--- a/Documentation/The Ripple Effect - BUSINESS CASE.docx
+++ b/Documentation/The Ripple Effect - BUSINESS CASE.docx
@@ -1467,11 +1467,34 @@
         <w:t xml:space="preserve">. Research in Cape Town reveals that household water use is highly unequal, with the wealthiest +/-14% of residents consuming over half of the municipal water, much of it for non-essential purposes such as filling pools and irrigating gardens </w:t>
       </w:r>
       <w:r>
+        <w:t xml:space="preserve">(Savelli, 2023, as reported by </w:t>
+      </w:r>
+      <w:r>
         <w:rPr>
           <w:i/>
           <w:iCs/>
         </w:rPr>
-        <w:t>(Savelli, 2023).</w:t>
+        <w:t>The Washington Post</w:t>
+      </w:r>
+      <w:r>
+        <w:t xml:space="preserve"> and </w:t>
+      </w:r>
+      <w:r>
+        <w:rPr>
+          <w:i/>
+          <w:iCs/>
+        </w:rPr>
+        <w:t>The Guardian</w:t>
+      </w:r>
+      <w:r>
+        <w:t>)</w:t>
+      </w:r>
+      <w:r>
+        <w:rPr>
+          <w:i/>
+          <w:iCs/>
+        </w:rPr>
+        <w:t>.</w:t>
       </w:r>
       <w:r>
         <w:t xml:space="preserve"> </w:t>
@@ -1569,16 +1592,47 @@
     <w:p>
       <w:pPr>
         <w:spacing w:after="200" w:line="276" w:lineRule="auto"/>
+        <w:rPr>
+          <w:i/>
+          <w:iCs/>
+        </w:rPr>
       </w:pPr>
       <w:r>
         <w:t xml:space="preserve">Unreliable electricity is a challenge in South Africa. Load shedding interrupts pool pump schedules, which affects water circulation and disinfection. This can cause algae to grow and strain equipment when the power comes back. Pool pumps also use a lot of electricity. Each pump uses about 2,600 kWh per year, adding up to around 1.84 TWh nationwide. </w:t>
       </w:r>
       <w:r>
+        <w:t>(</w:t>
+      </w:r>
+      <w:r>
         <w:rPr>
           <w:i/>
           <w:iCs/>
         </w:rPr>
-        <w:t>("</w:t>
+        <w:t>Wuppertal Institute, 2015</w:t>
+      </w:r>
+      <w:r>
+        <w:rPr>
+          <w:i/>
+          <w:iCs/>
+        </w:rPr>
+        <w:t>)</w:t>
+      </w:r>
+      <w:r>
+        <w:rPr>
+          <w:i/>
+          <w:iCs/>
+        </w:rPr>
+        <w:t xml:space="preserve">. </w:t>
+      </w:r>
+      <w:r>
+        <w:t xml:space="preserve"> Making pumps more efficient can save money and ease pressure on the power grid. Load shedding also reduces chemical distribution, allowing contaminants to accumulate. If pumps are not restarted promptly or properly after power is restored, water quality deteriorates, increasing the risk of pathogen growth such as E. coli and Cryptosporidium, which are harmful to swimmers </w:t>
+      </w:r>
+      <w:r>
+        <w:rPr>
+          <w:i/>
+          <w:iCs/>
+        </w:rPr>
+        <w:t>(</w:t>
       </w:r>
       <w:proofErr w:type="spellStart"/>
       <w:r>
@@ -1586,7 +1640,7 @@
           <w:i/>
           <w:iCs/>
         </w:rPr>
-        <w:t>bigEE</w:t>
+        <w:t>Centers</w:t>
       </w:r>
       <w:proofErr w:type="spellEnd"/>
       <w:r>
@@ -1594,42 +1648,67 @@
           <w:i/>
           <w:iCs/>
         </w:rPr>
-        <w:t xml:space="preserve"> Countries: South Africa - Appliances", 2015)</w:t>
-      </w:r>
-      <w:r>
-        <w:t xml:space="preserve"> Making pumps more efficient can save money and ease pressure on the power grid. Load shedding also reduces chemical distribution, allowing contaminants to accumulate. If pumps are not restarted promptly or properly after power is restored, water quality deteriorates, increasing the risk of pathogen growth such as E. coli and Cryptosporidium, which are harmful to swimmers </w:t>
+        <w:t xml:space="preserve"> for Disease Control and Prevention</w:t>
       </w:r>
       <w:r>
         <w:rPr>
           <w:i/>
           <w:iCs/>
         </w:rPr>
-        <w:t>(CDC, 2024).</w:t>
-      </w:r>
-      <w:r>
-        <w:t xml:space="preserve"> </w:t>
+        <w:t xml:space="preserve">, </w:t>
+      </w:r>
+      <w:r>
+        <w:rPr>
+          <w:i/>
+          <w:iCs/>
+        </w:rPr>
+        <w:t>2024</w:t>
+      </w:r>
+      <w:r>
+        <w:rPr>
+          <w:i/>
+          <w:iCs/>
+        </w:rPr>
+        <w:t xml:space="preserve">). </w:t>
       </w:r>
     </w:p>
     <w:p>
       <w:pPr>
         <w:spacing w:after="200" w:line="276" w:lineRule="auto"/>
-      </w:pPr>
-      <w:r>
-        <w:t xml:space="preserve">The health and safety dimension requires a disciplined approach to water chemistry. International public-health guidance, used globally by operators and many residential guides, recommends maintaining free chlorine at 1-2+ ppm depending on cyanuric acid and </w:t>
+        <w:rPr>
+          <w:i/>
+          <w:iCs/>
+        </w:rPr>
+      </w:pPr>
+      <w:r>
+        <w:t xml:space="preserve">The health and safety dimension requires a disciplined approach to water chemistry. International public-health guidance, used globally by operators and many residential </w:t>
       </w:r>
       <w:r>
         <w:lastRenderedPageBreak/>
-        <w:t xml:space="preserve">pH between 7.0-7.8 to control pathogens and protect bathers and equipment, reinforcing the value of guided testing, calculators, and reminders for non-expert users </w:t>
+        <w:t xml:space="preserve">guides, recommends maintaining free chlorine at 1-2+ ppm depending on cyanuric acid and pH between 7.0-7.8 to control pathogens and protect bathers and equipment, reinforcing the value of guided testing, calculators, and reminders for non-expert users </w:t>
       </w:r>
       <w:r>
         <w:rPr>
           <w:i/>
           <w:iCs/>
         </w:rPr>
-        <w:t>(CDC, 2024).</w:t>
-      </w:r>
-      <w:r>
-        <w:t xml:space="preserve"> </w:t>
+        <w:t>(</w:t>
+      </w:r>
+      <w:proofErr w:type="spellStart"/>
+      <w:r>
+        <w:rPr>
+          <w:i/>
+          <w:iCs/>
+        </w:rPr>
+        <w:t>Centers</w:t>
+      </w:r>
+      <w:proofErr w:type="spellEnd"/>
+      <w:r>
+        <w:rPr>
+          <w:i/>
+          <w:iCs/>
+        </w:rPr>
+        <w:t xml:space="preserve"> for Disease Control and Prevention, 2024). </w:t>
       </w:r>
     </w:p>
     <w:p>
@@ -1693,8 +1772,13 @@
         <w:spacing w:after="200" w:line="276" w:lineRule="auto"/>
       </w:pPr>
       <w:r>
-        <w:t>The problem is not that there aren’t enough pool maintenance options, but that they are spread out. In South Africa, there isn’t one platform that covers everything, from DIY water testing and advice to booking trusted service providers. A digital, all-in-one solution would help homeowners track chemical levels, plan maintenance, and book professionals easily. For businesses, it would provide a clear marketplace, help them find more customers, and make managing work and supplies simpler.</w:t>
-      </w:r>
+        <w:t xml:space="preserve">The problem is not that there aren’t enough pool maintenance options, but that they are spread out. In South Africa, </w:t>
+      </w:r>
+      <w:bookmarkStart w:id="0" w:name="_Hlk207023184"/>
+      <w:r>
+        <w:t>there isn’t one platform that covers everything, from DIY water testing and advice to booking trusted service providers. A digital, all-in-one solution would help homeowners track chemical levels, plan maintenance, and book professionals easily. For businesses, it would provide a clear marketplace, help them find more customers, and make managing work and supplies simpler.</w:t>
+      </w:r>
+      <w:bookmarkEnd w:id="0"/>
     </w:p>
     <w:p>
       <w:pPr>
@@ -1705,11 +1789,11 @@
         </w:rPr>
       </w:pPr>
       <w:r>
-        <w:t xml:space="preserve">By combining these elements, such a system could address multiple local challenges simultaneously, including reducing water and chemical waste, lowering operational costs, improving compliance with municipal regulations, and ensuring consistent, reliable service. This aligns with global trends in digital service marketplaces, which demonstrate that </w:t>
+        <w:t xml:space="preserve">By combining these elements, such a system could address multiple local challenges simultaneously, including reducing water and chemical waste, lowering operational costs, improving compliance with municipal regulations, and ensuring consistent, reliable service. </w:t>
       </w:r>
       <w:r>
         <w:lastRenderedPageBreak/>
-        <w:t xml:space="preserve">centralized platforms improve both user experience and business efficiency </w:t>
+        <w:t xml:space="preserve">This aligns with global trends in digital service marketplaces, which demonstrate that centralized platforms improve both user experience and business efficiency </w:t>
       </w:r>
       <w:r>
         <w:rPr>
@@ -1997,7 +2081,7 @@
         <mc:AlternateContent>
           <mc:Choice Requires="wpg">
             <w:drawing>
-              <wp:inline distT="0" distB="0" distL="0" distR="0" wp14:anchorId="33451930" wp14:editId="6BA78A75">
+              <wp:inline distT="0" distB="0" distL="0" distR="0" wp14:anchorId="33451930" wp14:editId="0FE89F92">
                 <wp:extent cx="5439266" cy="4260916"/>
                 <wp:effectExtent l="0" t="0" r="0" b="6350"/>
                 <wp:docPr id="3" name="Group 3"/>
@@ -5833,6 +5917,438 @@
     </w:p>
     <w:p>
       <w:pPr>
+        <w:pStyle w:val="List-Item-1-ItemPara-XY"/>
+        <w:numPr>
+          <w:ilvl w:val="0"/>
+          <w:numId w:val="0"/>
+        </w:numPr>
+        <w:ind w:left="432" w:hanging="432"/>
+        <w:jc w:val="both"/>
+        <w:rPr>
+          <w:rFonts w:asciiTheme="minorHAnsi" w:hAnsiTheme="minorHAnsi"/>
+          <w:color w:val="00B0F0"/>
+          <w:lang w:val="en-GB"/>
+        </w:rPr>
+      </w:pPr>
+    </w:p>
+    <w:p>
+      <w:pPr>
+        <w:pStyle w:val="List-Item1-ItemPara-XY"/>
+        <w:numPr>
+          <w:ilvl w:val="0"/>
+          <w:numId w:val="0"/>
+        </w:numPr>
+        <w:rPr>
+          <w:rFonts w:asciiTheme="minorHAnsi" w:hAnsiTheme="minorHAnsi"/>
+          <w:color w:val="auto"/>
+          <w:lang w:val="en-GB"/>
+        </w:rPr>
+      </w:pPr>
+      <w:r>
+        <w:rPr>
+          <w:rFonts w:asciiTheme="minorHAnsi" w:hAnsiTheme="minorHAnsi"/>
+          <w:color w:val="auto"/>
+          <w:lang w:val="en-GB"/>
+        </w:rPr>
+        <w:t>To</w:t>
+      </w:r>
+      <w:r>
+        <w:rPr>
+          <w:rFonts w:asciiTheme="minorHAnsi" w:hAnsiTheme="minorHAnsi"/>
+          <w:color w:val="auto"/>
+          <w:lang w:val="en-GB"/>
+        </w:rPr>
+        <w:t xml:space="preserve"> </w:t>
+      </w:r>
+      <w:r>
+        <w:rPr>
+          <w:rFonts w:asciiTheme="minorHAnsi" w:hAnsiTheme="minorHAnsi"/>
+          <w:color w:val="auto"/>
+          <w:lang w:val="en-GB"/>
+        </w:rPr>
+        <w:t>fully understand the project we looked at aspects like “w</w:t>
+      </w:r>
+      <w:r>
+        <w:rPr>
+          <w:rFonts w:asciiTheme="minorHAnsi" w:hAnsiTheme="minorHAnsi"/>
+          <w:color w:val="auto"/>
+          <w:lang w:val="en-GB"/>
+        </w:rPr>
+        <w:t>hat does your client expect/need?</w:t>
+      </w:r>
+      <w:r>
+        <w:rPr>
+          <w:rFonts w:asciiTheme="minorHAnsi" w:hAnsiTheme="minorHAnsi"/>
+          <w:color w:val="auto"/>
+          <w:lang w:val="en-GB"/>
+        </w:rPr>
+        <w:t>”, “</w:t>
+      </w:r>
+      <w:r>
+        <w:rPr>
+          <w:rFonts w:asciiTheme="minorHAnsi" w:hAnsiTheme="minorHAnsi"/>
+          <w:color w:val="auto"/>
+          <w:lang w:val="en-GB"/>
+        </w:rPr>
+        <w:t>The goals of the project</w:t>
+      </w:r>
+      <w:r>
+        <w:rPr>
+          <w:rFonts w:asciiTheme="minorHAnsi" w:hAnsiTheme="minorHAnsi"/>
+          <w:color w:val="auto"/>
+          <w:lang w:val="en-GB"/>
+        </w:rPr>
+        <w:t>”, “</w:t>
+      </w:r>
+      <w:r>
+        <w:rPr>
+          <w:rFonts w:asciiTheme="minorHAnsi" w:hAnsiTheme="minorHAnsi"/>
+          <w:color w:val="auto"/>
+          <w:lang w:val="en-GB"/>
+        </w:rPr>
+        <w:t>What is the decision-making process of your client, and how will they approve and review the project work?</w:t>
+      </w:r>
+      <w:r>
+        <w:rPr>
+          <w:rFonts w:asciiTheme="minorHAnsi" w:hAnsiTheme="minorHAnsi"/>
+          <w:color w:val="auto"/>
+          <w:lang w:val="en-GB"/>
+        </w:rPr>
+        <w:t>”, “</w:t>
+      </w:r>
+      <w:r>
+        <w:rPr>
+          <w:rFonts w:asciiTheme="minorHAnsi" w:hAnsiTheme="minorHAnsi"/>
+          <w:color w:val="auto"/>
+          <w:lang w:val="en-GB"/>
+        </w:rPr>
+        <w:t>Who is the sponsor?</w:t>
+      </w:r>
+      <w:r>
+        <w:rPr>
+          <w:rFonts w:asciiTheme="minorHAnsi" w:hAnsiTheme="minorHAnsi"/>
+          <w:color w:val="auto"/>
+          <w:lang w:val="en-GB"/>
+        </w:rPr>
+        <w:t>”, “</w:t>
+      </w:r>
+      <w:r>
+        <w:rPr>
+          <w:rFonts w:asciiTheme="minorHAnsi" w:hAnsiTheme="minorHAnsi"/>
+          <w:color w:val="auto"/>
+          <w:lang w:val="en-GB"/>
+        </w:rPr>
+        <w:t>Who is the project manager?</w:t>
+      </w:r>
+      <w:r>
+        <w:rPr>
+          <w:rFonts w:asciiTheme="minorHAnsi" w:hAnsiTheme="minorHAnsi"/>
+          <w:color w:val="auto"/>
+          <w:lang w:val="en-GB"/>
+        </w:rPr>
+        <w:t>”, and lastly “</w:t>
+      </w:r>
+      <w:r>
+        <w:rPr>
+          <w:rFonts w:asciiTheme="minorHAnsi" w:hAnsiTheme="minorHAnsi"/>
+          <w:color w:val="auto"/>
+          <w:lang w:val="en-GB"/>
+        </w:rPr>
+        <w:t>What other stakeholders are important?</w:t>
+      </w:r>
+      <w:r>
+        <w:rPr>
+          <w:rFonts w:asciiTheme="minorHAnsi" w:hAnsiTheme="minorHAnsi"/>
+          <w:color w:val="auto"/>
+          <w:lang w:val="en-GB"/>
+        </w:rPr>
+        <w:t>”.</w:t>
+      </w:r>
+    </w:p>
+    <w:p>
+      <w:pPr>
+        <w:pStyle w:val="List-Item1-ItemPara-XY"/>
+        <w:numPr>
+          <w:ilvl w:val="0"/>
+          <w:numId w:val="0"/>
+        </w:numPr>
+        <w:rPr>
+          <w:rFonts w:asciiTheme="minorHAnsi" w:hAnsiTheme="minorHAnsi"/>
+          <w:color w:val="auto"/>
+          <w:lang w:val="en-GB"/>
+        </w:rPr>
+      </w:pPr>
+      <w:r>
+        <w:rPr>
+          <w:rFonts w:asciiTheme="minorHAnsi" w:hAnsiTheme="minorHAnsi"/>
+          <w:color w:val="auto"/>
+          <w:lang w:val="en-GB"/>
+        </w:rPr>
+        <w:t xml:space="preserve">Our </w:t>
+      </w:r>
+      <w:r>
+        <w:rPr>
+          <w:rFonts w:asciiTheme="minorHAnsi" w:hAnsiTheme="minorHAnsi"/>
+          <w:color w:val="auto"/>
+          <w:lang w:val="en-GB"/>
+        </w:rPr>
+        <w:t xml:space="preserve">app, </w:t>
+      </w:r>
+      <w:r>
+        <w:rPr>
+          <w:rFonts w:asciiTheme="minorHAnsi" w:hAnsiTheme="minorHAnsi"/>
+          <w:i/>
+          <w:iCs/>
+          <w:color w:val="auto"/>
+          <w:lang w:val="en-GB"/>
+        </w:rPr>
+        <w:t>SplashScreen</w:t>
+      </w:r>
+      <w:r>
+        <w:rPr>
+          <w:rFonts w:asciiTheme="minorHAnsi" w:hAnsiTheme="minorHAnsi"/>
+          <w:i/>
+          <w:iCs/>
+          <w:color w:val="auto"/>
+          <w:lang w:val="en-GB"/>
+        </w:rPr>
+        <w:t xml:space="preserve">, </w:t>
+      </w:r>
+      <w:r>
+        <w:rPr>
+          <w:rFonts w:asciiTheme="minorHAnsi" w:hAnsiTheme="minorHAnsi"/>
+          <w:color w:val="auto"/>
+          <w:lang w:val="en-GB"/>
+        </w:rPr>
+        <w:t xml:space="preserve">will help pool owners manage pool maintenance more effectively. We strive to </w:t>
+      </w:r>
+      <w:r>
+        <w:rPr>
+          <w:rFonts w:asciiTheme="minorHAnsi" w:hAnsiTheme="minorHAnsi"/>
+          <w:color w:val="auto"/>
+          <w:lang w:val="en-ZA"/>
+        </w:rPr>
+        <w:t xml:space="preserve">create </w:t>
+      </w:r>
+      <w:r>
+        <w:rPr>
+          <w:rFonts w:asciiTheme="minorHAnsi" w:hAnsiTheme="minorHAnsi"/>
+          <w:color w:val="auto"/>
+          <w:lang w:val="en-ZA"/>
+        </w:rPr>
+        <w:t>one platform that covers everything</w:t>
+      </w:r>
+      <w:r>
+        <w:rPr>
+          <w:rFonts w:asciiTheme="minorHAnsi" w:hAnsiTheme="minorHAnsi"/>
+          <w:color w:val="auto"/>
+          <w:lang w:val="en-ZA"/>
+        </w:rPr>
+        <w:t>.</w:t>
+      </w:r>
+      <w:r>
+        <w:rPr>
+          <w:rFonts w:asciiTheme="minorHAnsi" w:hAnsiTheme="minorHAnsi"/>
+          <w:color w:val="auto"/>
+          <w:lang w:val="en-ZA"/>
+        </w:rPr>
+        <w:t xml:space="preserve"> </w:t>
+      </w:r>
+      <w:r>
+        <w:rPr>
+          <w:rFonts w:asciiTheme="minorHAnsi" w:hAnsiTheme="minorHAnsi"/>
+          <w:color w:val="auto"/>
+          <w:lang w:val="en-ZA"/>
+        </w:rPr>
+        <w:t>Booking</w:t>
+      </w:r>
+      <w:r>
+        <w:rPr>
+          <w:rFonts w:asciiTheme="minorHAnsi" w:hAnsiTheme="minorHAnsi"/>
+          <w:color w:val="auto"/>
+          <w:lang w:val="en-ZA"/>
+        </w:rPr>
+        <w:t xml:space="preserve"> trusted service providers. </w:t>
+      </w:r>
+      <w:r>
+        <w:rPr>
+          <w:rFonts w:asciiTheme="minorHAnsi" w:hAnsiTheme="minorHAnsi"/>
+          <w:color w:val="auto"/>
+          <w:lang w:val="en-ZA"/>
+        </w:rPr>
+        <w:t>It</w:t>
+      </w:r>
+      <w:r>
+        <w:rPr>
+          <w:rFonts w:asciiTheme="minorHAnsi" w:hAnsiTheme="minorHAnsi"/>
+          <w:color w:val="auto"/>
+          <w:lang w:val="en-ZA"/>
+        </w:rPr>
+        <w:t xml:space="preserve"> w</w:t>
+      </w:r>
+      <w:r>
+        <w:rPr>
+          <w:rFonts w:asciiTheme="minorHAnsi" w:hAnsiTheme="minorHAnsi"/>
+          <w:color w:val="auto"/>
+          <w:lang w:val="en-ZA"/>
+        </w:rPr>
+        <w:t>ill</w:t>
+      </w:r>
+      <w:r>
+        <w:rPr>
+          <w:rFonts w:asciiTheme="minorHAnsi" w:hAnsiTheme="minorHAnsi"/>
+          <w:color w:val="auto"/>
+          <w:lang w:val="en-ZA"/>
+        </w:rPr>
+        <w:t xml:space="preserve"> help </w:t>
+      </w:r>
+      <w:r>
+        <w:rPr>
+          <w:rFonts w:asciiTheme="minorHAnsi" w:hAnsiTheme="minorHAnsi"/>
+          <w:color w:val="auto"/>
+          <w:lang w:val="en-ZA"/>
+        </w:rPr>
+        <w:t xml:space="preserve">pool </w:t>
+      </w:r>
+      <w:r>
+        <w:rPr>
+          <w:rFonts w:asciiTheme="minorHAnsi" w:hAnsiTheme="minorHAnsi"/>
+          <w:color w:val="auto"/>
+          <w:lang w:val="en-ZA"/>
+        </w:rPr>
+        <w:t xml:space="preserve">owners track chemical levels, plan maintenance, and book professionals easily. For </w:t>
+      </w:r>
+      <w:r>
+        <w:rPr>
+          <w:rFonts w:asciiTheme="minorHAnsi" w:hAnsiTheme="minorHAnsi"/>
+          <w:color w:val="auto"/>
+          <w:lang w:val="en-ZA"/>
+        </w:rPr>
+        <w:t>business owners</w:t>
+      </w:r>
+      <w:r>
+        <w:rPr>
+          <w:rFonts w:asciiTheme="minorHAnsi" w:hAnsiTheme="minorHAnsi"/>
+          <w:color w:val="auto"/>
+          <w:lang w:val="en-ZA"/>
+        </w:rPr>
+        <w:t xml:space="preserve">, it would provide a clear marketplace, help them find more customers, and </w:t>
+      </w:r>
+      <w:r>
+        <w:rPr>
+          <w:rFonts w:asciiTheme="minorHAnsi" w:hAnsiTheme="minorHAnsi"/>
+          <w:color w:val="auto"/>
+          <w:lang w:val="en-ZA"/>
+        </w:rPr>
+        <w:t>simplify marketing supplies and services</w:t>
+      </w:r>
+      <w:r>
+        <w:rPr>
+          <w:rFonts w:asciiTheme="minorHAnsi" w:hAnsiTheme="minorHAnsi"/>
+          <w:color w:val="auto"/>
+          <w:lang w:val="en-ZA"/>
+        </w:rPr>
+        <w:t>.</w:t>
+      </w:r>
+      <w:r>
+        <w:rPr>
+          <w:rFonts w:asciiTheme="minorHAnsi" w:hAnsiTheme="minorHAnsi"/>
+          <w:color w:val="auto"/>
+          <w:lang w:val="en-ZA"/>
+        </w:rPr>
+        <w:t xml:space="preserve"> </w:t>
+      </w:r>
+      <w:r>
+        <w:rPr>
+          <w:rFonts w:asciiTheme="minorHAnsi" w:hAnsiTheme="minorHAnsi"/>
+          <w:color w:val="auto"/>
+          <w:lang w:val="en-ZA"/>
+        </w:rPr>
+        <w:t>It will ultimately</w:t>
+      </w:r>
+      <w:r>
+        <w:rPr>
+          <w:rFonts w:asciiTheme="minorHAnsi" w:hAnsiTheme="minorHAnsi"/>
+          <w:color w:val="auto"/>
+          <w:lang w:val="en-ZA"/>
+        </w:rPr>
+        <w:t xml:space="preserve"> </w:t>
+      </w:r>
+      <w:r>
+        <w:rPr>
+          <w:rFonts w:asciiTheme="minorHAnsi" w:hAnsiTheme="minorHAnsi"/>
+          <w:color w:val="auto"/>
+          <w:lang w:val="en-ZA"/>
+        </w:rPr>
+        <w:t>build</w:t>
+      </w:r>
+      <w:r>
+        <w:rPr>
+          <w:rFonts w:asciiTheme="minorHAnsi" w:hAnsiTheme="minorHAnsi"/>
+          <w:color w:val="auto"/>
+          <w:lang w:val="en-ZA"/>
+        </w:rPr>
+        <w:t xml:space="preserve"> compan</w:t>
+      </w:r>
+      <w:r>
+        <w:rPr>
+          <w:rFonts w:asciiTheme="minorHAnsi" w:hAnsiTheme="minorHAnsi"/>
+          <w:color w:val="auto"/>
+          <w:lang w:val="en-ZA"/>
+        </w:rPr>
+        <w:t>ie</w:t>
+      </w:r>
+      <w:r>
+        <w:rPr>
+          <w:rFonts w:asciiTheme="minorHAnsi" w:hAnsiTheme="minorHAnsi"/>
+          <w:color w:val="auto"/>
+          <w:lang w:val="en-ZA"/>
+        </w:rPr>
+        <w:t>s brand presence while giving customers guidance on pool upkeep.</w:t>
+      </w:r>
+    </w:p>
+    <w:p>
+      <w:pPr>
+        <w:pStyle w:val="List-Item-1-ItemPara-XY"/>
+        <w:numPr>
+          <w:ilvl w:val="0"/>
+          <w:numId w:val="0"/>
+        </w:numPr>
+        <w:ind w:left="432" w:hanging="432"/>
+        <w:jc w:val="both"/>
+        <w:rPr>
+          <w:rFonts w:asciiTheme="minorHAnsi" w:hAnsiTheme="minorHAnsi"/>
+          <w:color w:val="auto"/>
+          <w:lang w:val="en-GB"/>
+        </w:rPr>
+      </w:pPr>
+      <w:r>
+        <w:rPr>
+          <w:rFonts w:asciiTheme="minorHAnsi" w:hAnsiTheme="minorHAnsi"/>
+          <w:color w:val="auto"/>
+          <w:lang w:val="en-GB"/>
+        </w:rPr>
+        <w:t xml:space="preserve">The Ripple Effects goal for the project is to </w:t>
+      </w:r>
+    </w:p>
+    <w:p>
+      <w:pPr>
+        <w:pStyle w:val="List-Item-1-ItemPara-XY"/>
+        <w:numPr>
+          <w:ilvl w:val="0"/>
+          <w:numId w:val="0"/>
+        </w:numPr>
+        <w:ind w:left="432" w:hanging="432"/>
+        <w:jc w:val="both"/>
+        <w:rPr>
+          <w:rFonts w:asciiTheme="minorHAnsi" w:hAnsiTheme="minorHAnsi"/>
+          <w:color w:val="00B0F0"/>
+          <w:lang w:val="en-GB"/>
+        </w:rPr>
+      </w:pPr>
+    </w:p>
+    <w:p>
+      <w:pPr>
         <w:pStyle w:val="ParaBlock-XY"/>
         <w:jc w:val="both"/>
         <w:rPr>
@@ -5868,6 +6384,7 @@
           <w:color w:val="00B0F0"/>
           <w:lang w:val="en-GB"/>
         </w:rPr>
+        <w:lastRenderedPageBreak/>
         <w:t xml:space="preserve">Questions that may impact a project plan: </w:t>
       </w:r>
     </w:p>
@@ -6177,7 +6694,6 @@
           <w:color w:val="00B0F0"/>
           <w:lang w:val="en-GB"/>
         </w:rPr>
-        <w:lastRenderedPageBreak/>
         <w:t>Milestones and deliverables</w:t>
       </w:r>
     </w:p>
@@ -6666,6 +7182,7 @@
           <w:b/>
           <w:lang w:val="en-GB"/>
         </w:rPr>
+        <w:lastRenderedPageBreak/>
         <w:t>Platform:</w:t>
       </w:r>
       <w:r>
@@ -7064,6 +7581,7 @@
           <w:noProof/>
           <w:lang w:val="en-GB"/>
         </w:rPr>
+        <w:lastRenderedPageBreak/>
         <w:drawing>
           <wp:inline distT="0" distB="0" distL="0" distR="0" wp14:anchorId="312E2C8A" wp14:editId="2549F24A">
             <wp:extent cx="5727700" cy="2842895"/>
@@ -7245,17 +7763,7 @@
           <w:color w:val="auto"/>
           <w:lang w:val="en-GB"/>
         </w:rPr>
-        <w:t xml:space="preserve">is then segmented into feasible tasks. Our current sprint, the Business Case is broken up into a couple of tasks such as Write Introduction, Section 1.1 Problem Statement etc. where each task can have subtasks </w:t>
-      </w:r>
-      <w:r>
-        <w:rPr>
-          <w:rFonts w:asciiTheme="minorHAnsi" w:hAnsiTheme="minorHAnsi"/>
-          <w:iCs/>
-          <w:color w:val="auto"/>
-          <w:lang w:val="en-GB"/>
-        </w:rPr>
-        <w:lastRenderedPageBreak/>
-        <w:t xml:space="preserve">represented by the number to completion, </w:t>
+        <w:t xml:space="preserve">is then segmented into feasible tasks. Our current sprint, the Business Case is broken up into a couple of tasks such as Write Introduction, Section 1.1 Problem Statement etc. where each task can have subtasks represented by the number to completion, </w:t>
       </w:r>
       <w:r>
         <w:rPr>
@@ -7600,9 +8108,8 @@
           <w:color w:val="00B0F0"/>
           <w:lang w:val="en-GB"/>
         </w:rPr>
-        <w:t xml:space="preserve">The entire project could be ruined if a woman in labour runs across a road and a driver </w:t>
-      </w:r>
-      <w:proofErr w:type="gramStart"/>
+        <w:t xml:space="preserve">The entire project could be ruined </w:t>
+      </w:r>
       <w:r>
         <w:rPr>
           <w:rFonts w:asciiTheme="minorHAnsi" w:hAnsiTheme="minorHAnsi" w:cstheme="minorBidi"/>
@@ -7611,9 +8118,10 @@
           <w:color w:val="00B0F0"/>
           <w:lang w:val="en-GB"/>
         </w:rPr>
-        <w:t>has to</w:t>
-      </w:r>
-      <w:proofErr w:type="gramEnd"/>
+        <w:lastRenderedPageBreak/>
+        <w:t xml:space="preserve">if a woman in labour runs across a road and a driver </w:t>
+      </w:r>
+      <w:proofErr w:type="gramStart"/>
       <w:r>
         <w:rPr>
           <w:rFonts w:asciiTheme="minorHAnsi" w:hAnsiTheme="minorHAnsi" w:cstheme="minorBidi"/>
@@ -7622,6 +8130,17 @@
           <w:color w:val="00B0F0"/>
           <w:lang w:val="en-GB"/>
         </w:rPr>
+        <w:t>has to</w:t>
+      </w:r>
+      <w:proofErr w:type="gramEnd"/>
+      <w:r>
+        <w:rPr>
+          <w:rFonts w:asciiTheme="minorHAnsi" w:hAnsiTheme="minorHAnsi" w:cstheme="minorBidi"/>
+          <w:i/>
+          <w:iCs/>
+          <w:color w:val="00B0F0"/>
+          <w:lang w:val="en-GB"/>
+        </w:rPr>
         <w:t xml:space="preserve"> swerve to avoid her. The driver crashes into a bus and loses a wheel, which rolls across the road, pulls along a bag of dynamite, which was about to be used. The dynamite then explodes next to a lamppost, which shoots, like a rocket, through the window of the project teams office. The rocket hits the project leader in the head and the project leader, by mistake, deletes all the code, which has been written. The rocket continues through the office and finally lands on a shelf filled with super magnets, which then fall onto the server, which contains all the backups and removes them all.</w:t>
       </w:r>
       <w:r>
@@ -7795,7 +8314,6 @@
           <w:color w:val="00B0F0"/>
           <w:lang w:val="en-GB"/>
         </w:rPr>
-        <w:lastRenderedPageBreak/>
         <w:t>Transferable risks:</w:t>
       </w:r>
       <w:r>
@@ -7953,6 +8471,7 @@
     <w:p>
       <w:proofErr w:type="spellStart"/>
       <w:r>
+        <w:lastRenderedPageBreak/>
         <w:t>Centers</w:t>
       </w:r>
       <w:proofErr w:type="spellEnd"/>
@@ -7989,40 +8508,54 @@
         </w:r>
       </w:hyperlink>
     </w:p>
-    <w:p>
-      <w:r>
+    <w:p/>
+    <w:p>
+      <w:r>
+        <w:rPr>
+          <w:highlight w:val="yellow"/>
+        </w:rPr>
         <w:t xml:space="preserve">Department of Water and Sanitation (South Africa). (2023). </w:t>
       </w:r>
       <w:r>
         <w:rPr>
           <w:i/>
           <w:iCs/>
+          <w:highlight w:val="yellow"/>
         </w:rPr>
         <w:t>National State of Water Report 2023</w:t>
       </w:r>
       <w:r>
+        <w:rPr>
+          <w:highlight w:val="yellow"/>
+        </w:rPr>
         <w:t xml:space="preserve">. </w:t>
       </w:r>
-      <w:hyperlink r:id="rId33" w:tgtFrame="_new" w:history="1">
+      <w:hyperlink r:id="rId33" w:history="1">
         <w:r>
           <w:rPr>
             <w:rStyle w:val="Hyperlink"/>
+            <w:highlight w:val="yellow"/>
           </w:rPr>
           <w:t>https://www.dws.gov.za/Projects/National%20State%20of%20Water%20Report/Documents/National%20State%20of%20Water%20Report%202023_FinalVer3.0.pdf</w:t>
         </w:r>
       </w:hyperlink>
       <w:r>
+        <w:rPr>
+          <w:highlight w:val="yellow"/>
+        </w:rPr>
         <w:t xml:space="preserve"> </w:t>
       </w:r>
       <w:hyperlink r:id="rId34" w:tgtFrame="_blank" w:history="1">
         <w:r>
           <w:rPr>
             <w:rStyle w:val="Hyperlink"/>
+            <w:highlight w:val="yellow"/>
           </w:rPr>
           <w:t>Department of Water and Sanitation</w:t>
         </w:r>
       </w:hyperlink>
     </w:p>
+    <w:p/>
     <w:p>
       <w:r>
         <w:t xml:space="preserve">Department of Water and Sanitation (South Africa). (2022). </w:t>
@@ -8057,18 +8590,26 @@
         </w:r>
       </w:hyperlink>
     </w:p>
-    <w:p>
-      <w:r>
+    <w:p/>
+    <w:p>
+      <w:r>
+        <w:rPr>
+          <w:highlight w:val="yellow"/>
+        </w:rPr>
         <w:t xml:space="preserve">Du Plessis, J., &amp; Jacobs, H. E. (2015). Mitigating the impact of swimming pools on domestic water demand. </w:t>
       </w:r>
       <w:r>
         <w:rPr>
           <w:i/>
           <w:iCs/>
+          <w:highlight w:val="yellow"/>
         </w:rPr>
         <w:t>Water SA</w:t>
       </w:r>
       <w:r>
+        <w:rPr>
+          <w:highlight w:val="yellow"/>
+        </w:rPr>
         <w:t xml:space="preserve">, 41(2), 238–244. https://www.scielo.org.za/scielo.php?script=sci_arttext&amp;pid=S1816-79502015000200010 </w:t>
       </w:r>
       <w:hyperlink r:id="rId37" w:tgtFrame="_blank" w:history="1">
@@ -8076,40 +8617,56 @@
         <w:r>
           <w:rPr>
             <w:rStyle w:val="Hyperlink"/>
+            <w:highlight w:val="yellow"/>
           </w:rPr>
           <w:t>SciELO</w:t>
         </w:r>
         <w:proofErr w:type="spellEnd"/>
       </w:hyperlink>
     </w:p>
+    <w:p/>
     <w:p>
       <w:proofErr w:type="spellStart"/>
       <w:r>
+        <w:rPr>
+          <w:highlight w:val="yellow"/>
+        </w:rPr>
         <w:t>Econsultancy</w:t>
       </w:r>
       <w:proofErr w:type="spellEnd"/>
       <w:r>
+        <w:rPr>
+          <w:highlight w:val="yellow"/>
+        </w:rPr>
         <w:t xml:space="preserve">. (2022). </w:t>
       </w:r>
       <w:r>
         <w:rPr>
           <w:i/>
           <w:iCs/>
+          <w:highlight w:val="yellow"/>
         </w:rPr>
         <w:t>HTH South African swimming pool care campaign case study</w:t>
       </w:r>
       <w:r>
+        <w:rPr>
+          <w:highlight w:val="yellow"/>
+        </w:rPr>
         <w:t xml:space="preserve">. </w:t>
       </w:r>
       <w:hyperlink r:id="rId38" w:tgtFrame="_new" w:history="1">
         <w:r>
           <w:rPr>
             <w:rStyle w:val="Hyperlink"/>
+            <w:highlight w:val="yellow"/>
           </w:rPr>
           <w:t>https://econsultancy.com/case-studies/view/hth-south-african-swimming/</w:t>
         </w:r>
       </w:hyperlink>
       <w:r>
+        <w:rPr>
+          <w:highlight w:val="yellow"/>
+        </w:rPr>
         <w:t xml:space="preserve"> </w:t>
       </w:r>
       <w:hyperlink r:id="rId39" w:tgtFrame="_blank" w:history="1">
@@ -8117,29 +8674,41 @@
         <w:r>
           <w:rPr>
             <w:rStyle w:val="Hyperlink"/>
+            <w:highlight w:val="yellow"/>
           </w:rPr>
           <w:t>Econsultancy</w:t>
         </w:r>
         <w:proofErr w:type="spellEnd"/>
       </w:hyperlink>
     </w:p>
+    <w:p/>
     <w:p>
       <w:proofErr w:type="spellStart"/>
       <w:r>
+        <w:rPr>
+          <w:highlight w:val="yellow"/>
+        </w:rPr>
         <w:t>Musango</w:t>
       </w:r>
       <w:proofErr w:type="spellEnd"/>
       <w:r>
+        <w:rPr>
+          <w:highlight w:val="yellow"/>
+        </w:rPr>
         <w:t xml:space="preserve">, J. K., &amp; Peter, C. (2012). Swimming pools and intra-city climates: Influences on residential water consumption in Cape Town. </w:t>
       </w:r>
       <w:r>
         <w:rPr>
           <w:i/>
           <w:iCs/>
+          <w:highlight w:val="yellow"/>
         </w:rPr>
         <w:t>Water SA</w:t>
       </w:r>
       <w:r>
+        <w:rPr>
+          <w:highlight w:val="yellow"/>
+        </w:rPr>
         <w:t xml:space="preserve">, 38(1), 91–98. https://www.scielo.org.za/scielo.php?script=sci_arttext&amp;pid=S1816-79502012000100016 </w:t>
       </w:r>
       <w:hyperlink r:id="rId40" w:tgtFrame="_blank" w:history="1">
@@ -8147,12 +8716,14 @@
         <w:r>
           <w:rPr>
             <w:rStyle w:val="Hyperlink"/>
+            <w:highlight w:val="yellow"/>
           </w:rPr>
           <w:t>SciELO</w:t>
         </w:r>
         <w:proofErr w:type="spellEnd"/>
       </w:hyperlink>
     </w:p>
+    <w:p/>
     <w:p>
       <w:r>
         <w:t xml:space="preserve">Pool-Cover South Africa. (2025). </w:t>
@@ -8187,109 +8758,148 @@
         </w:r>
       </w:hyperlink>
     </w:p>
-    <w:p>
-      <w:r>
-        <w:lastRenderedPageBreak/>
+    <w:p/>
+    <w:p>
+      <w:r>
+        <w:rPr>
+          <w:highlight w:val="yellow"/>
+        </w:rPr>
         <w:t xml:space="preserve">South African Government. (n.d.). </w:t>
       </w:r>
       <w:r>
         <w:rPr>
           <w:i/>
           <w:iCs/>
+          <w:highlight w:val="yellow"/>
         </w:rPr>
         <w:t>Geography and climate</w:t>
       </w:r>
       <w:r>
+        <w:rPr>
+          <w:highlight w:val="yellow"/>
+        </w:rPr>
         <w:t xml:space="preserve">. </w:t>
       </w:r>
       <w:hyperlink r:id="rId43" w:tgtFrame="_new" w:history="1">
         <w:r>
           <w:rPr>
             <w:rStyle w:val="Hyperlink"/>
+            <w:highlight w:val="yellow"/>
           </w:rPr>
           <w:t>https://www.gov.za/about-sa/geography-and-climate</w:t>
         </w:r>
       </w:hyperlink>
       <w:r>
+        <w:rPr>
+          <w:highlight w:val="yellow"/>
+        </w:rPr>
         <w:t xml:space="preserve"> </w:t>
       </w:r>
       <w:hyperlink r:id="rId44" w:tgtFrame="_blank" w:history="1">
         <w:r>
           <w:rPr>
             <w:rStyle w:val="Hyperlink"/>
+            <w:highlight w:val="yellow"/>
           </w:rPr>
           <w:t>Government of South Africa</w:t>
         </w:r>
       </w:hyperlink>
     </w:p>
-    <w:p>
-      <w:r>
+    <w:p/>
+    <w:p>
+      <w:r>
+        <w:rPr>
+          <w:highlight w:val="yellow"/>
+        </w:rPr>
         <w:t xml:space="preserve">Wuppertal Institute for Climate, Environment and Energy. (2015). </w:t>
       </w:r>
       <w:r>
         <w:rPr>
           <w:i/>
           <w:iCs/>
+          <w:highlight w:val="yellow"/>
         </w:rPr>
         <w:t>Energy efficient swimming pool pumps (South Africa)</w:t>
       </w:r>
       <w:r>
+        <w:rPr>
+          <w:highlight w:val="yellow"/>
+        </w:rPr>
         <w:t xml:space="preserve">. </w:t>
       </w:r>
       <w:hyperlink r:id="rId45" w:tgtFrame="_new" w:history="1">
         <w:r>
           <w:rPr>
             <w:rStyle w:val="Hyperlink"/>
+            <w:highlight w:val="yellow"/>
           </w:rPr>
           <w:t>https://bigee.net/media/filer_public/2015/07/23/bigee_south_africa_poolpumps_20150723.pdf</w:t>
         </w:r>
       </w:hyperlink>
       <w:r>
+        <w:rPr>
+          <w:highlight w:val="yellow"/>
+        </w:rPr>
         <w:t xml:space="preserve"> </w:t>
       </w:r>
       <w:hyperlink r:id="rId46" w:tgtFrame="_blank" w:history="1">
         <w:r>
           <w:rPr>
             <w:rStyle w:val="Hyperlink"/>
+            <w:highlight w:val="yellow"/>
           </w:rPr>
           <w:t>bigee.net</w:t>
         </w:r>
       </w:hyperlink>
     </w:p>
-    <w:p>
-      <w:r>
+    <w:p/>
+    <w:p>
+      <w:r>
+        <w:rPr>
+          <w:highlight w:val="yellow"/>
+        </w:rPr>
         <w:t xml:space="preserve">World Bank Climate Change Knowledge Portal. (n.d.). </w:t>
       </w:r>
       <w:r>
         <w:rPr>
           <w:i/>
           <w:iCs/>
+          <w:highlight w:val="yellow"/>
         </w:rPr>
         <w:t>South Africa – climatology</w:t>
       </w:r>
       <w:r>
+        <w:rPr>
+          <w:highlight w:val="yellow"/>
+        </w:rPr>
         <w:t xml:space="preserve">. </w:t>
       </w:r>
       <w:hyperlink r:id="rId47" w:tgtFrame="_new" w:history="1">
         <w:r>
           <w:rPr>
             <w:rStyle w:val="Hyperlink"/>
+            <w:highlight w:val="yellow"/>
           </w:rPr>
           <w:t>https://climateknowledgeportal.worldbank.org/country/south-africa/climate-data-historical</w:t>
         </w:r>
       </w:hyperlink>
       <w:r>
+        <w:rPr>
+          <w:highlight w:val="yellow"/>
+        </w:rPr>
         <w:t xml:space="preserve"> </w:t>
       </w:r>
       <w:hyperlink r:id="rId48" w:tgtFrame="_blank" w:history="1">
         <w:r>
           <w:rPr>
             <w:rStyle w:val="Hyperlink"/>
+            <w:highlight w:val="yellow"/>
           </w:rPr>
           <w:t>climateknowledgeportal.worldbank.org</w:t>
         </w:r>
       </w:hyperlink>
     </w:p>
+    <w:p/>
     <w:p>
       <w:proofErr w:type="spellStart"/>
       <w:r>
@@ -8331,8 +8941,10 @@
         <w:proofErr w:type="spellEnd"/>
       </w:hyperlink>
     </w:p>
-    <w:p>
-      <w:r>
+    <w:p/>
+    <w:p>
+      <w:r>
+        <w:lastRenderedPageBreak/>
         <w:t xml:space="preserve">City of Cape Town. (2019). </w:t>
       </w:r>
       <w:r>
@@ -8365,6 +8977,7 @@
         </w:r>
       </w:hyperlink>
     </w:p>
+    <w:p/>
     <w:p>
       <w:r>
         <w:t xml:space="preserve">The Guardian. (2023, April 10). </w:t>
@@ -8399,40 +9012,68 @@
         </w:r>
       </w:hyperlink>
     </w:p>
-    <w:p>
-      <w:r>
+    <w:p/>
+    <w:p>
+      <w:r>
+        <w:rPr>
+          <w:highlight w:val="yellow"/>
+        </w:rPr>
         <w:t xml:space="preserve">The Washington Post. (2023, April 11). </w:t>
       </w:r>
       <w:r>
         <w:rPr>
           <w:i/>
           <w:iCs/>
+          <w:highlight w:val="yellow"/>
         </w:rPr>
         <w:t>Wealthy residents’ pools and gardens are driving water crises</w:t>
       </w:r>
       <w:r>
+        <w:rPr>
+          <w:highlight w:val="yellow"/>
+        </w:rPr>
         <w:t xml:space="preserve">. </w:t>
       </w:r>
       <w:hyperlink r:id="rId55" w:tgtFrame="_new" w:history="1">
         <w:r>
           <w:rPr>
             <w:rStyle w:val="Hyperlink"/>
+            <w:highlight w:val="yellow"/>
           </w:rPr>
           <w:t>https://www.washingtonpost.com/climate-environment/2023/04/11/water-crisis-swimming-pool-cape-town/</w:t>
         </w:r>
       </w:hyperlink>
       <w:r>
+        <w:rPr>
+          <w:highlight w:val="yellow"/>
+        </w:rPr>
         <w:t xml:space="preserve"> </w:t>
       </w:r>
       <w:hyperlink r:id="rId56" w:tgtFrame="_blank" w:history="1">
         <w:r>
           <w:rPr>
             <w:rStyle w:val="Hyperlink"/>
+            <w:highlight w:val="yellow"/>
           </w:rPr>
-          <w:t>The Washington Post</w:t>
+          <w:t>T</w:t>
+        </w:r>
+        <w:r>
+          <w:rPr>
+            <w:rStyle w:val="Hyperlink"/>
+            <w:highlight w:val="yellow"/>
+          </w:rPr>
+          <w:t>h</w:t>
+        </w:r>
+        <w:r>
+          <w:rPr>
+            <w:rStyle w:val="Hyperlink"/>
+            <w:highlight w:val="yellow"/>
+          </w:rPr>
+          <w:t>e Washington Post</w:t>
         </w:r>
       </w:hyperlink>
     </w:p>
+    <w:p/>
     <w:p>
       <w:r>
         <w:t xml:space="preserve">National Poly Industries. (2017). </w:t>
@@ -8469,11 +9110,75 @@
     </w:p>
     <w:p/>
     <w:p>
-      <w:pPr>
-        <w:rPr>
-          <w:lang w:val="en-GB"/>
-        </w:rPr>
-      </w:pPr>
+      <w:r>
+        <w:t xml:space="preserve">Lee, S., &amp; Kim, H. (2019). Digital marketplaces and service centralization: Efficiency and consumer satisfaction. </w:t>
+      </w:r>
+      <w:r>
+        <w:rPr>
+          <w:i/>
+          <w:iCs/>
+        </w:rPr>
+        <w:t>Journal of Business Research, 98</w:t>
+      </w:r>
+      <w:r>
+        <w:t>, 344–352.</w:t>
+      </w:r>
+    </w:p>
+    <w:p/>
+    <w:p>
+      <w:r>
+        <w:t xml:space="preserve">Patel, A., Mehta, R., &amp; Sharma, S. (2021). Online service platforms: Market consolidation and customer trust. </w:t>
+      </w:r>
+      <w:r>
+        <w:rPr>
+          <w:i/>
+          <w:iCs/>
+        </w:rPr>
+        <w:t>Journal of Retailing and Consumer Services, 60</w:t>
+      </w:r>
+      <w:r>
+        <w:t>, 102–111</w:t>
+      </w:r>
+      <w:r>
+        <w:t>.</w:t>
+      </w:r>
+    </w:p>
+    <w:p/>
+    <w:p/>
+    <w:p>
+      <w:pPr>
+        <w:rPr>
+          <w:lang w:val="en-GB"/>
+        </w:rPr>
+      </w:pPr>
+    </w:p>
+    <w:p>
+      <w:r>
+        <w:t xml:space="preserve">South African Government, n.d.; World Bank, n.d. </w:t>
+      </w:r>
+    </w:p>
+    <w:p>
+      <w:pPr>
+        <w:rPr>
+          <w:lang w:val="en-GB"/>
+        </w:rPr>
+      </w:pPr>
+      <w:hyperlink r:id="rId59" w:tgtFrame="_blank" w:history="1">
+        <w:r>
+          <w:rPr>
+            <w:rStyle w:val="Hyperlink"/>
+          </w:rPr>
+          <w:t>Government of South Africa</w:t>
+        </w:r>
+      </w:hyperlink>
+      <w:hyperlink r:id="rId60" w:tgtFrame="_blank" w:history="1">
+        <w:r>
+          <w:rPr>
+            <w:rStyle w:val="Hyperlink"/>
+          </w:rPr>
+          <w:t>climateknowledgeportal.worldbank.org</w:t>
+        </w:r>
+      </w:hyperlink>
     </w:p>
     <w:sectPr>
       <w:pgSz w:w="11900" w:h="16840"/>
@@ -10661,7 +11366,6 @@
   <w:style w:type="character" w:default="1" w:styleId="DefaultParagraphFont">
     <w:name w:val="Default Paragraph Font"/>
     <w:uiPriority w:val="1"/>
-    <w:semiHidden/>
     <w:unhideWhenUsed/>
   </w:style>
   <w:style w:type="table" w:default="1" w:styleId="TableNormal">

--- a/Documentation/The Ripple Effect - BUSINESS CASE.docx
+++ b/Documentation/The Ripple Effect - BUSINESS CASE.docx
@@ -1648,21 +1648,7 @@
           <w:i/>
           <w:iCs/>
         </w:rPr>
-        <w:t xml:space="preserve"> for Disease Control and Prevention</w:t>
-      </w:r>
-      <w:r>
-        <w:rPr>
-          <w:i/>
-          <w:iCs/>
-        </w:rPr>
-        <w:t xml:space="preserve">, </w:t>
-      </w:r>
-      <w:r>
-        <w:rPr>
-          <w:i/>
-          <w:iCs/>
-        </w:rPr>
-        <w:t>2024</w:t>
+        <w:t xml:space="preserve"> for Disease Control and Prevention, 2024</w:t>
       </w:r>
       <w:r>
         <w:rPr>
@@ -2081,7 +2067,7 @@
         <mc:AlternateContent>
           <mc:Choice Requires="wpg">
             <w:drawing>
-              <wp:inline distT="0" distB="0" distL="0" distR="0" wp14:anchorId="33451930" wp14:editId="0FE89F92">
+              <wp:inline distT="0" distB="0" distL="0" distR="0" wp14:anchorId="33451930" wp14:editId="0BCC9E06">
                 <wp:extent cx="5439266" cy="4260916"/>
                 <wp:effectExtent l="0" t="0" r="0" b="6350"/>
                 <wp:docPr id="3" name="Group 3"/>
@@ -5599,6 +5585,14 @@
           <w:color w:val="auto"/>
           <w:lang w:val="en-GB"/>
         </w:rPr>
+        <w:t>, also communicates with client</w:t>
+      </w:r>
+      <w:r>
+        <w:rPr>
+          <w:rFonts w:asciiTheme="minorHAnsi" w:hAnsiTheme="minorHAnsi"/>
+          <w:color w:val="auto"/>
+          <w:lang w:val="en-GB"/>
+        </w:rPr>
         <w:t xml:space="preserve">. Tino will be our main coder and </w:t>
       </w:r>
       <w:r>
@@ -5917,218 +5911,400 @@
     </w:p>
     <w:p>
       <w:pPr>
+        <w:pStyle w:val="List-Item1-ItemPara-XY"/>
+        <w:numPr>
+          <w:ilvl w:val="0"/>
+          <w:numId w:val="0"/>
+        </w:numPr>
+        <w:rPr>
+          <w:rFonts w:asciiTheme="minorHAnsi" w:hAnsiTheme="minorHAnsi"/>
+          <w:color w:val="auto"/>
+          <w:lang w:val="en-GB"/>
+        </w:rPr>
+      </w:pPr>
+      <w:r>
+        <w:rPr>
+          <w:rFonts w:asciiTheme="minorHAnsi" w:hAnsiTheme="minorHAnsi"/>
+          <w:color w:val="auto"/>
+          <w:lang w:val="en-GB"/>
+        </w:rPr>
+        <w:t>To</w:t>
+      </w:r>
+      <w:r>
+        <w:rPr>
+          <w:rFonts w:asciiTheme="minorHAnsi" w:hAnsiTheme="minorHAnsi"/>
+          <w:color w:val="auto"/>
+          <w:lang w:val="en-GB"/>
+        </w:rPr>
+        <w:t xml:space="preserve"> </w:t>
+      </w:r>
+      <w:r>
+        <w:rPr>
+          <w:rFonts w:asciiTheme="minorHAnsi" w:hAnsiTheme="minorHAnsi"/>
+          <w:color w:val="auto"/>
+          <w:lang w:val="en-GB"/>
+        </w:rPr>
+        <w:t>fully understand the project we looked at aspects like “w</w:t>
+      </w:r>
+      <w:r>
+        <w:rPr>
+          <w:rFonts w:asciiTheme="minorHAnsi" w:hAnsiTheme="minorHAnsi"/>
+          <w:color w:val="auto"/>
+          <w:lang w:val="en-GB"/>
+        </w:rPr>
+        <w:t>hat does your client expect/need?</w:t>
+      </w:r>
+      <w:r>
+        <w:rPr>
+          <w:rFonts w:asciiTheme="minorHAnsi" w:hAnsiTheme="minorHAnsi"/>
+          <w:color w:val="auto"/>
+          <w:lang w:val="en-GB"/>
+        </w:rPr>
+        <w:t>”, “</w:t>
+      </w:r>
+      <w:r>
+        <w:rPr>
+          <w:rFonts w:asciiTheme="minorHAnsi" w:hAnsiTheme="minorHAnsi"/>
+          <w:color w:val="auto"/>
+          <w:lang w:val="en-GB"/>
+        </w:rPr>
+        <w:t>The goals of the project</w:t>
+      </w:r>
+      <w:r>
+        <w:rPr>
+          <w:rFonts w:asciiTheme="minorHAnsi" w:hAnsiTheme="minorHAnsi"/>
+          <w:color w:val="auto"/>
+          <w:lang w:val="en-GB"/>
+        </w:rPr>
+        <w:t>”, “</w:t>
+      </w:r>
+      <w:r>
+        <w:rPr>
+          <w:rFonts w:asciiTheme="minorHAnsi" w:hAnsiTheme="minorHAnsi"/>
+          <w:color w:val="auto"/>
+          <w:lang w:val="en-GB"/>
+        </w:rPr>
+        <w:t>What is the decision-making process of your client, and how will they approve and review the project work?</w:t>
+      </w:r>
+      <w:r>
+        <w:rPr>
+          <w:rFonts w:asciiTheme="minorHAnsi" w:hAnsiTheme="minorHAnsi"/>
+          <w:color w:val="auto"/>
+          <w:lang w:val="en-GB"/>
+        </w:rPr>
+        <w:t>”, “</w:t>
+      </w:r>
+      <w:r>
+        <w:rPr>
+          <w:rFonts w:asciiTheme="minorHAnsi" w:hAnsiTheme="minorHAnsi"/>
+          <w:color w:val="auto"/>
+          <w:lang w:val="en-GB"/>
+        </w:rPr>
+        <w:t>Who is the sponsor?</w:t>
+      </w:r>
+      <w:r>
+        <w:rPr>
+          <w:rFonts w:asciiTheme="minorHAnsi" w:hAnsiTheme="minorHAnsi"/>
+          <w:color w:val="auto"/>
+          <w:lang w:val="en-GB"/>
+        </w:rPr>
+        <w:t>”, “</w:t>
+      </w:r>
+      <w:r>
+        <w:rPr>
+          <w:rFonts w:asciiTheme="minorHAnsi" w:hAnsiTheme="minorHAnsi"/>
+          <w:color w:val="auto"/>
+          <w:lang w:val="en-GB"/>
+        </w:rPr>
+        <w:t>Who is the project manager?</w:t>
+      </w:r>
+      <w:r>
+        <w:rPr>
+          <w:rFonts w:asciiTheme="minorHAnsi" w:hAnsiTheme="minorHAnsi"/>
+          <w:color w:val="auto"/>
+          <w:lang w:val="en-GB"/>
+        </w:rPr>
+        <w:t>”, and lastly “</w:t>
+      </w:r>
+      <w:r>
+        <w:rPr>
+          <w:rFonts w:asciiTheme="minorHAnsi" w:hAnsiTheme="minorHAnsi"/>
+          <w:color w:val="auto"/>
+          <w:lang w:val="en-GB"/>
+        </w:rPr>
+        <w:t>What other stakeholders are important?</w:t>
+      </w:r>
+      <w:r>
+        <w:rPr>
+          <w:rFonts w:asciiTheme="minorHAnsi" w:hAnsiTheme="minorHAnsi"/>
+          <w:color w:val="auto"/>
+          <w:lang w:val="en-GB"/>
+        </w:rPr>
+        <w:t>”.</w:t>
+      </w:r>
+    </w:p>
+    <w:p>
+      <w:pPr>
+        <w:pStyle w:val="List-Item1-ItemPara-XY"/>
+        <w:numPr>
+          <w:ilvl w:val="0"/>
+          <w:numId w:val="0"/>
+        </w:numPr>
+        <w:rPr>
+          <w:rFonts w:asciiTheme="minorHAnsi" w:hAnsiTheme="minorHAnsi"/>
+          <w:color w:val="auto"/>
+          <w:lang w:val="en-GB"/>
+        </w:rPr>
+      </w:pPr>
+      <w:r>
+        <w:rPr>
+          <w:rFonts w:asciiTheme="minorHAnsi" w:hAnsiTheme="minorHAnsi"/>
+          <w:color w:val="auto"/>
+          <w:lang w:val="en-GB"/>
+        </w:rPr>
+        <w:t xml:space="preserve">Our </w:t>
+      </w:r>
+      <w:r>
+        <w:rPr>
+          <w:rFonts w:asciiTheme="minorHAnsi" w:hAnsiTheme="minorHAnsi"/>
+          <w:color w:val="auto"/>
+          <w:lang w:val="en-GB"/>
+        </w:rPr>
+        <w:t xml:space="preserve">app, </w:t>
+      </w:r>
+      <w:r>
+        <w:rPr>
+          <w:rFonts w:asciiTheme="minorHAnsi" w:hAnsiTheme="minorHAnsi"/>
+          <w:i/>
+          <w:iCs/>
+          <w:color w:val="auto"/>
+          <w:lang w:val="en-GB"/>
+        </w:rPr>
+        <w:t>SplashScreen</w:t>
+      </w:r>
+      <w:r>
+        <w:rPr>
+          <w:rFonts w:asciiTheme="minorHAnsi" w:hAnsiTheme="minorHAnsi"/>
+          <w:i/>
+          <w:iCs/>
+          <w:color w:val="auto"/>
+          <w:lang w:val="en-GB"/>
+        </w:rPr>
+        <w:t xml:space="preserve">, </w:t>
+      </w:r>
+      <w:r>
+        <w:rPr>
+          <w:rFonts w:asciiTheme="minorHAnsi" w:hAnsiTheme="minorHAnsi"/>
+          <w:color w:val="auto"/>
+          <w:lang w:val="en-GB"/>
+        </w:rPr>
+        <w:t xml:space="preserve">will help pool owners manage pool maintenance more effectively. We strive to </w:t>
+      </w:r>
+      <w:r>
+        <w:rPr>
+          <w:rFonts w:asciiTheme="minorHAnsi" w:hAnsiTheme="minorHAnsi"/>
+          <w:color w:val="auto"/>
+          <w:lang w:val="en-ZA"/>
+        </w:rPr>
+        <w:t xml:space="preserve">create </w:t>
+      </w:r>
+      <w:r>
+        <w:rPr>
+          <w:rFonts w:asciiTheme="minorHAnsi" w:hAnsiTheme="minorHAnsi"/>
+          <w:color w:val="auto"/>
+          <w:lang w:val="en-ZA"/>
+        </w:rPr>
+        <w:t>one platform that covers everything</w:t>
+      </w:r>
+      <w:r>
+        <w:rPr>
+          <w:rFonts w:asciiTheme="minorHAnsi" w:hAnsiTheme="minorHAnsi"/>
+          <w:color w:val="auto"/>
+          <w:lang w:val="en-ZA"/>
+        </w:rPr>
+        <w:t>.</w:t>
+      </w:r>
+      <w:r>
+        <w:rPr>
+          <w:rFonts w:asciiTheme="minorHAnsi" w:hAnsiTheme="minorHAnsi"/>
+          <w:color w:val="auto"/>
+          <w:lang w:val="en-ZA"/>
+        </w:rPr>
+        <w:t xml:space="preserve"> </w:t>
+      </w:r>
+      <w:r>
+        <w:rPr>
+          <w:rFonts w:asciiTheme="minorHAnsi" w:hAnsiTheme="minorHAnsi"/>
+          <w:color w:val="auto"/>
+          <w:lang w:val="en-ZA"/>
+        </w:rPr>
+        <w:t>Booking</w:t>
+      </w:r>
+      <w:r>
+        <w:rPr>
+          <w:rFonts w:asciiTheme="minorHAnsi" w:hAnsiTheme="minorHAnsi"/>
+          <w:color w:val="auto"/>
+          <w:lang w:val="en-ZA"/>
+        </w:rPr>
+        <w:t xml:space="preserve"> trusted service providers. </w:t>
+      </w:r>
+      <w:r>
+        <w:rPr>
+          <w:rFonts w:asciiTheme="minorHAnsi" w:hAnsiTheme="minorHAnsi"/>
+          <w:color w:val="auto"/>
+          <w:lang w:val="en-ZA"/>
+        </w:rPr>
+        <w:t>It</w:t>
+      </w:r>
+      <w:r>
+        <w:rPr>
+          <w:rFonts w:asciiTheme="minorHAnsi" w:hAnsiTheme="minorHAnsi"/>
+          <w:color w:val="auto"/>
+          <w:lang w:val="en-ZA"/>
+        </w:rPr>
+        <w:t xml:space="preserve"> w</w:t>
+      </w:r>
+      <w:r>
+        <w:rPr>
+          <w:rFonts w:asciiTheme="minorHAnsi" w:hAnsiTheme="minorHAnsi"/>
+          <w:color w:val="auto"/>
+          <w:lang w:val="en-ZA"/>
+        </w:rPr>
+        <w:t>ill</w:t>
+      </w:r>
+      <w:r>
+        <w:rPr>
+          <w:rFonts w:asciiTheme="minorHAnsi" w:hAnsiTheme="minorHAnsi"/>
+          <w:color w:val="auto"/>
+          <w:lang w:val="en-ZA"/>
+        </w:rPr>
+        <w:t xml:space="preserve"> help </w:t>
+      </w:r>
+      <w:r>
+        <w:rPr>
+          <w:rFonts w:asciiTheme="minorHAnsi" w:hAnsiTheme="minorHAnsi"/>
+          <w:color w:val="auto"/>
+          <w:lang w:val="en-ZA"/>
+        </w:rPr>
+        <w:t xml:space="preserve">pool </w:t>
+      </w:r>
+      <w:r>
+        <w:rPr>
+          <w:rFonts w:asciiTheme="minorHAnsi" w:hAnsiTheme="minorHAnsi"/>
+          <w:color w:val="auto"/>
+          <w:lang w:val="en-ZA"/>
+        </w:rPr>
+        <w:t xml:space="preserve">owners track chemical levels, plan maintenance, and book professionals easily. For </w:t>
+      </w:r>
+      <w:r>
+        <w:rPr>
+          <w:rFonts w:asciiTheme="minorHAnsi" w:hAnsiTheme="minorHAnsi"/>
+          <w:color w:val="auto"/>
+          <w:lang w:val="en-ZA"/>
+        </w:rPr>
+        <w:t>business owners</w:t>
+      </w:r>
+      <w:r>
+        <w:rPr>
+          <w:rFonts w:asciiTheme="minorHAnsi" w:hAnsiTheme="minorHAnsi"/>
+          <w:color w:val="auto"/>
+          <w:lang w:val="en-ZA"/>
+        </w:rPr>
+        <w:t xml:space="preserve">, it would provide a clear marketplace, help them find more customers, and </w:t>
+      </w:r>
+      <w:r>
+        <w:rPr>
+          <w:rFonts w:asciiTheme="minorHAnsi" w:hAnsiTheme="minorHAnsi"/>
+          <w:color w:val="auto"/>
+          <w:lang w:val="en-ZA"/>
+        </w:rPr>
+        <w:t>simplify marketing supplies and services</w:t>
+      </w:r>
+      <w:r>
+        <w:rPr>
+          <w:rFonts w:asciiTheme="minorHAnsi" w:hAnsiTheme="minorHAnsi"/>
+          <w:color w:val="auto"/>
+          <w:lang w:val="en-ZA"/>
+        </w:rPr>
+        <w:t>.</w:t>
+      </w:r>
+      <w:r>
+        <w:rPr>
+          <w:rFonts w:asciiTheme="minorHAnsi" w:hAnsiTheme="minorHAnsi"/>
+          <w:color w:val="auto"/>
+          <w:lang w:val="en-ZA"/>
+        </w:rPr>
+        <w:t xml:space="preserve"> </w:t>
+      </w:r>
+      <w:r>
+        <w:rPr>
+          <w:rFonts w:asciiTheme="minorHAnsi" w:hAnsiTheme="minorHAnsi"/>
+          <w:color w:val="auto"/>
+          <w:lang w:val="en-ZA"/>
+        </w:rPr>
+        <w:t>It will ultimately</w:t>
+      </w:r>
+      <w:r>
+        <w:rPr>
+          <w:rFonts w:asciiTheme="minorHAnsi" w:hAnsiTheme="minorHAnsi"/>
+          <w:color w:val="auto"/>
+          <w:lang w:val="en-ZA"/>
+        </w:rPr>
+        <w:t xml:space="preserve"> </w:t>
+      </w:r>
+      <w:r>
+        <w:rPr>
+          <w:rFonts w:asciiTheme="minorHAnsi" w:hAnsiTheme="minorHAnsi"/>
+          <w:color w:val="auto"/>
+          <w:lang w:val="en-ZA"/>
+        </w:rPr>
+        <w:t>build</w:t>
+      </w:r>
+      <w:r>
+        <w:rPr>
+          <w:rFonts w:asciiTheme="minorHAnsi" w:hAnsiTheme="minorHAnsi"/>
+          <w:color w:val="auto"/>
+          <w:lang w:val="en-ZA"/>
+        </w:rPr>
+        <w:t xml:space="preserve"> compan</w:t>
+      </w:r>
+      <w:r>
+        <w:rPr>
+          <w:rFonts w:asciiTheme="minorHAnsi" w:hAnsiTheme="minorHAnsi"/>
+          <w:color w:val="auto"/>
+          <w:lang w:val="en-ZA"/>
+        </w:rPr>
+        <w:t>ie</w:t>
+      </w:r>
+      <w:r>
+        <w:rPr>
+          <w:rFonts w:asciiTheme="minorHAnsi" w:hAnsiTheme="minorHAnsi"/>
+          <w:color w:val="auto"/>
+          <w:lang w:val="en-ZA"/>
+        </w:rPr>
+        <w:t>s brand presence while giving customers guidance on pool upkeep.</w:t>
+      </w:r>
+    </w:p>
+    <w:p>
+      <w:pPr>
         <w:pStyle w:val="List-Item-1-ItemPara-XY"/>
         <w:numPr>
           <w:ilvl w:val="0"/>
           <w:numId w:val="0"/>
         </w:numPr>
-        <w:ind w:left="432" w:hanging="432"/>
-        <w:jc w:val="both"/>
-        <w:rPr>
-          <w:rFonts w:asciiTheme="minorHAnsi" w:hAnsiTheme="minorHAnsi"/>
-          <w:color w:val="00B0F0"/>
-          <w:lang w:val="en-GB"/>
-        </w:rPr>
-      </w:pPr>
-    </w:p>
-    <w:p>
-      <w:pPr>
-        <w:pStyle w:val="List-Item1-ItemPara-XY"/>
-        <w:numPr>
-          <w:ilvl w:val="0"/>
-          <w:numId w:val="0"/>
-        </w:numPr>
-        <w:rPr>
-          <w:rFonts w:asciiTheme="minorHAnsi" w:hAnsiTheme="minorHAnsi"/>
-          <w:color w:val="auto"/>
-          <w:lang w:val="en-GB"/>
-        </w:rPr>
-      </w:pPr>
-      <w:r>
-        <w:rPr>
-          <w:rFonts w:asciiTheme="minorHAnsi" w:hAnsiTheme="minorHAnsi"/>
-          <w:color w:val="auto"/>
-          <w:lang w:val="en-GB"/>
-        </w:rPr>
-        <w:t>To</w:t>
-      </w:r>
-      <w:r>
-        <w:rPr>
-          <w:rFonts w:asciiTheme="minorHAnsi" w:hAnsiTheme="minorHAnsi"/>
-          <w:color w:val="auto"/>
-          <w:lang w:val="en-GB"/>
-        </w:rPr>
-        <w:t xml:space="preserve"> </w:t>
-      </w:r>
-      <w:r>
-        <w:rPr>
-          <w:rFonts w:asciiTheme="minorHAnsi" w:hAnsiTheme="minorHAnsi"/>
-          <w:color w:val="auto"/>
-          <w:lang w:val="en-GB"/>
-        </w:rPr>
-        <w:t>fully understand the project we looked at aspects like “w</w:t>
-      </w:r>
-      <w:r>
-        <w:rPr>
-          <w:rFonts w:asciiTheme="minorHAnsi" w:hAnsiTheme="minorHAnsi"/>
-          <w:color w:val="auto"/>
-          <w:lang w:val="en-GB"/>
-        </w:rPr>
-        <w:t>hat does your client expect/need?</w:t>
-      </w:r>
-      <w:r>
-        <w:rPr>
-          <w:rFonts w:asciiTheme="minorHAnsi" w:hAnsiTheme="minorHAnsi"/>
-          <w:color w:val="auto"/>
-          <w:lang w:val="en-GB"/>
-        </w:rPr>
-        <w:t>”, “</w:t>
-      </w:r>
-      <w:r>
-        <w:rPr>
-          <w:rFonts w:asciiTheme="minorHAnsi" w:hAnsiTheme="minorHAnsi"/>
-          <w:color w:val="auto"/>
-          <w:lang w:val="en-GB"/>
-        </w:rPr>
-        <w:t>The goals of the project</w:t>
-      </w:r>
-      <w:r>
-        <w:rPr>
-          <w:rFonts w:asciiTheme="minorHAnsi" w:hAnsiTheme="minorHAnsi"/>
-          <w:color w:val="auto"/>
-          <w:lang w:val="en-GB"/>
-        </w:rPr>
-        <w:t>”, “</w:t>
-      </w:r>
-      <w:r>
-        <w:rPr>
-          <w:rFonts w:asciiTheme="minorHAnsi" w:hAnsiTheme="minorHAnsi"/>
-          <w:color w:val="auto"/>
-          <w:lang w:val="en-GB"/>
-        </w:rPr>
-        <w:t>What is the decision-making process of your client, and how will they approve and review the project work?</w:t>
-      </w:r>
-      <w:r>
-        <w:rPr>
-          <w:rFonts w:asciiTheme="minorHAnsi" w:hAnsiTheme="minorHAnsi"/>
-          <w:color w:val="auto"/>
-          <w:lang w:val="en-GB"/>
-        </w:rPr>
-        <w:t>”, “</w:t>
-      </w:r>
-      <w:r>
-        <w:rPr>
-          <w:rFonts w:asciiTheme="minorHAnsi" w:hAnsiTheme="minorHAnsi"/>
-          <w:color w:val="auto"/>
-          <w:lang w:val="en-GB"/>
-        </w:rPr>
-        <w:t>Who is the sponsor?</w:t>
-      </w:r>
-      <w:r>
-        <w:rPr>
-          <w:rFonts w:asciiTheme="minorHAnsi" w:hAnsiTheme="minorHAnsi"/>
-          <w:color w:val="auto"/>
-          <w:lang w:val="en-GB"/>
-        </w:rPr>
-        <w:t>”, “</w:t>
-      </w:r>
-      <w:r>
-        <w:rPr>
-          <w:rFonts w:asciiTheme="minorHAnsi" w:hAnsiTheme="minorHAnsi"/>
-          <w:color w:val="auto"/>
-          <w:lang w:val="en-GB"/>
-        </w:rPr>
-        <w:t>Who is the project manager?</w:t>
-      </w:r>
-      <w:r>
-        <w:rPr>
-          <w:rFonts w:asciiTheme="minorHAnsi" w:hAnsiTheme="minorHAnsi"/>
-          <w:color w:val="auto"/>
-          <w:lang w:val="en-GB"/>
-        </w:rPr>
-        <w:t>”, and lastly “</w:t>
-      </w:r>
-      <w:r>
-        <w:rPr>
-          <w:rFonts w:asciiTheme="minorHAnsi" w:hAnsiTheme="minorHAnsi"/>
-          <w:color w:val="auto"/>
-          <w:lang w:val="en-GB"/>
-        </w:rPr>
-        <w:t>What other stakeholders are important?</w:t>
-      </w:r>
-      <w:r>
-        <w:rPr>
-          <w:rFonts w:asciiTheme="minorHAnsi" w:hAnsiTheme="minorHAnsi"/>
-          <w:color w:val="auto"/>
-          <w:lang w:val="en-GB"/>
-        </w:rPr>
-        <w:t>”.</w:t>
-      </w:r>
-    </w:p>
-    <w:p>
-      <w:pPr>
-        <w:pStyle w:val="List-Item1-ItemPara-XY"/>
-        <w:numPr>
-          <w:ilvl w:val="0"/>
-          <w:numId w:val="0"/>
-        </w:numPr>
-        <w:rPr>
-          <w:rFonts w:asciiTheme="minorHAnsi" w:hAnsiTheme="minorHAnsi"/>
-          <w:color w:val="auto"/>
-          <w:lang w:val="en-GB"/>
-        </w:rPr>
-      </w:pPr>
-      <w:r>
-        <w:rPr>
-          <w:rFonts w:asciiTheme="minorHAnsi" w:hAnsiTheme="minorHAnsi"/>
-          <w:color w:val="auto"/>
-          <w:lang w:val="en-GB"/>
-        </w:rPr>
-        <w:t xml:space="preserve">Our </w:t>
-      </w:r>
-      <w:r>
-        <w:rPr>
-          <w:rFonts w:asciiTheme="minorHAnsi" w:hAnsiTheme="minorHAnsi"/>
-          <w:color w:val="auto"/>
-          <w:lang w:val="en-GB"/>
-        </w:rPr>
-        <w:t xml:space="preserve">app, </w:t>
-      </w:r>
-      <w:r>
-        <w:rPr>
-          <w:rFonts w:asciiTheme="minorHAnsi" w:hAnsiTheme="minorHAnsi"/>
-          <w:i/>
-          <w:iCs/>
-          <w:color w:val="auto"/>
-          <w:lang w:val="en-GB"/>
-        </w:rPr>
-        <w:t>SplashScreen</w:t>
-      </w:r>
-      <w:r>
-        <w:rPr>
-          <w:rFonts w:asciiTheme="minorHAnsi" w:hAnsiTheme="minorHAnsi"/>
-          <w:i/>
-          <w:iCs/>
-          <w:color w:val="auto"/>
-          <w:lang w:val="en-GB"/>
-        </w:rPr>
-        <w:t xml:space="preserve">, </w:t>
-      </w:r>
-      <w:r>
-        <w:rPr>
-          <w:rFonts w:asciiTheme="minorHAnsi" w:hAnsiTheme="minorHAnsi"/>
-          <w:color w:val="auto"/>
-          <w:lang w:val="en-GB"/>
-        </w:rPr>
-        <w:t xml:space="preserve">will help pool owners manage pool maintenance more effectively. We strive to </w:t>
-      </w:r>
-      <w:r>
         <w:rPr>
           <w:rFonts w:asciiTheme="minorHAnsi" w:hAnsiTheme="minorHAnsi"/>
           <w:color w:val="auto"/>
           <w:lang w:val="en-ZA"/>
         </w:rPr>
-        <w:t xml:space="preserve">create </w:t>
+      </w:pPr>
+      <w:r>
+        <w:rPr>
+          <w:rFonts w:asciiTheme="minorHAnsi" w:hAnsiTheme="minorHAnsi"/>
+          <w:color w:val="auto"/>
+          <w:lang w:val="en-GB"/>
+        </w:rPr>
+        <w:t xml:space="preserve">The Ripple Effects goal for the project is to </w:t>
       </w:r>
       <w:r>
         <w:rPr>
@@ -6136,7 +6312,7 @@
           <w:color w:val="auto"/>
           <w:lang w:val="en-ZA"/>
         </w:rPr>
-        <w:t>one platform that covers everything</w:t>
+        <w:t>design and develop a functional prototype of a mobile app</w:t>
       </w:r>
       <w:r>
         <w:rPr>
@@ -6144,7 +6320,7 @@
           <w:color w:val="auto"/>
           <w:lang w:val="en-ZA"/>
         </w:rPr>
-        <w:t>.</w:t>
+        <w:t>lication</w:t>
       </w:r>
       <w:r>
         <w:rPr>
@@ -6152,7 +6328,7 @@
           <w:color w:val="auto"/>
           <w:lang w:val="en-ZA"/>
         </w:rPr>
-        <w:t xml:space="preserve"> </w:t>
+        <w:t xml:space="preserve"> that integrates pool maintenance tips, monitoring tools, and a service marketplace.</w:t>
       </w:r>
       <w:r>
         <w:rPr>
@@ -6160,7 +6336,7 @@
           <w:color w:val="auto"/>
           <w:lang w:val="en-ZA"/>
         </w:rPr>
-        <w:t>Booking</w:t>
+        <w:t xml:space="preserve"> This will </w:t>
       </w:r>
       <w:r>
         <w:rPr>
@@ -6168,143 +6344,7 @@
           <w:color w:val="auto"/>
           <w:lang w:val="en-ZA"/>
         </w:rPr>
-        <w:t xml:space="preserve"> trusted service providers. </w:t>
-      </w:r>
-      <w:r>
-        <w:rPr>
-          <w:rFonts w:asciiTheme="minorHAnsi" w:hAnsiTheme="minorHAnsi"/>
-          <w:color w:val="auto"/>
-          <w:lang w:val="en-ZA"/>
-        </w:rPr>
-        <w:t>It</w:t>
-      </w:r>
-      <w:r>
-        <w:rPr>
-          <w:rFonts w:asciiTheme="minorHAnsi" w:hAnsiTheme="minorHAnsi"/>
-          <w:color w:val="auto"/>
-          <w:lang w:val="en-ZA"/>
-        </w:rPr>
-        <w:t xml:space="preserve"> w</w:t>
-      </w:r>
-      <w:r>
-        <w:rPr>
-          <w:rFonts w:asciiTheme="minorHAnsi" w:hAnsiTheme="minorHAnsi"/>
-          <w:color w:val="auto"/>
-          <w:lang w:val="en-ZA"/>
-        </w:rPr>
-        <w:t>ill</w:t>
-      </w:r>
-      <w:r>
-        <w:rPr>
-          <w:rFonts w:asciiTheme="minorHAnsi" w:hAnsiTheme="minorHAnsi"/>
-          <w:color w:val="auto"/>
-          <w:lang w:val="en-ZA"/>
-        </w:rPr>
-        <w:t xml:space="preserve"> help </w:t>
-      </w:r>
-      <w:r>
-        <w:rPr>
-          <w:rFonts w:asciiTheme="minorHAnsi" w:hAnsiTheme="minorHAnsi"/>
-          <w:color w:val="auto"/>
-          <w:lang w:val="en-ZA"/>
-        </w:rPr>
-        <w:t xml:space="preserve">pool </w:t>
-      </w:r>
-      <w:r>
-        <w:rPr>
-          <w:rFonts w:asciiTheme="minorHAnsi" w:hAnsiTheme="minorHAnsi"/>
-          <w:color w:val="auto"/>
-          <w:lang w:val="en-ZA"/>
-        </w:rPr>
-        <w:t xml:space="preserve">owners track chemical levels, plan maintenance, and book professionals easily. For </w:t>
-      </w:r>
-      <w:r>
-        <w:rPr>
-          <w:rFonts w:asciiTheme="minorHAnsi" w:hAnsiTheme="minorHAnsi"/>
-          <w:color w:val="auto"/>
-          <w:lang w:val="en-ZA"/>
-        </w:rPr>
-        <w:t>business owners</w:t>
-      </w:r>
-      <w:r>
-        <w:rPr>
-          <w:rFonts w:asciiTheme="minorHAnsi" w:hAnsiTheme="minorHAnsi"/>
-          <w:color w:val="auto"/>
-          <w:lang w:val="en-ZA"/>
-        </w:rPr>
-        <w:t xml:space="preserve">, it would provide a clear marketplace, help them find more customers, and </w:t>
-      </w:r>
-      <w:r>
-        <w:rPr>
-          <w:rFonts w:asciiTheme="minorHAnsi" w:hAnsiTheme="minorHAnsi"/>
-          <w:color w:val="auto"/>
-          <w:lang w:val="en-ZA"/>
-        </w:rPr>
-        <w:t>simplify marketing supplies and services</w:t>
-      </w:r>
-      <w:r>
-        <w:rPr>
-          <w:rFonts w:asciiTheme="minorHAnsi" w:hAnsiTheme="minorHAnsi"/>
-          <w:color w:val="auto"/>
-          <w:lang w:val="en-ZA"/>
-        </w:rPr>
-        <w:t>.</w:t>
-      </w:r>
-      <w:r>
-        <w:rPr>
-          <w:rFonts w:asciiTheme="minorHAnsi" w:hAnsiTheme="minorHAnsi"/>
-          <w:color w:val="auto"/>
-          <w:lang w:val="en-ZA"/>
-        </w:rPr>
-        <w:t xml:space="preserve"> </w:t>
-      </w:r>
-      <w:r>
-        <w:rPr>
-          <w:rFonts w:asciiTheme="minorHAnsi" w:hAnsiTheme="minorHAnsi"/>
-          <w:color w:val="auto"/>
-          <w:lang w:val="en-ZA"/>
-        </w:rPr>
-        <w:t>It will ultimately</w:t>
-      </w:r>
-      <w:r>
-        <w:rPr>
-          <w:rFonts w:asciiTheme="minorHAnsi" w:hAnsiTheme="minorHAnsi"/>
-          <w:color w:val="auto"/>
-          <w:lang w:val="en-ZA"/>
-        </w:rPr>
-        <w:t xml:space="preserve"> </w:t>
-      </w:r>
-      <w:r>
-        <w:rPr>
-          <w:rFonts w:asciiTheme="minorHAnsi" w:hAnsiTheme="minorHAnsi"/>
-          <w:color w:val="auto"/>
-          <w:lang w:val="en-ZA"/>
-        </w:rPr>
-        <w:t>build</w:t>
-      </w:r>
-      <w:r>
-        <w:rPr>
-          <w:rFonts w:asciiTheme="minorHAnsi" w:hAnsiTheme="minorHAnsi"/>
-          <w:color w:val="auto"/>
-          <w:lang w:val="en-ZA"/>
-        </w:rPr>
-        <w:t xml:space="preserve"> compan</w:t>
-      </w:r>
-      <w:r>
-        <w:rPr>
-          <w:rFonts w:asciiTheme="minorHAnsi" w:hAnsiTheme="minorHAnsi"/>
-          <w:color w:val="auto"/>
-          <w:lang w:val="en-ZA"/>
-        </w:rPr>
-        <w:t>ie</w:t>
-      </w:r>
-      <w:r>
-        <w:rPr>
-          <w:rFonts w:asciiTheme="minorHAnsi" w:hAnsiTheme="minorHAnsi"/>
-          <w:color w:val="auto"/>
-          <w:lang w:val="en-ZA"/>
-        </w:rPr>
-        <w:t>s brand presence while giving customers guidance on pool upkeep.</w:t>
+        <w:t>improve customer access to verified pool services and reduce inefficiencies in the scattered market.</w:t>
       </w:r>
     </w:p>
     <w:p>
@@ -6314,21 +6354,71 @@
           <w:ilvl w:val="0"/>
           <w:numId w:val="0"/>
         </w:numPr>
-        <w:ind w:left="432" w:hanging="432"/>
-        <w:jc w:val="both"/>
-        <w:rPr>
-          <w:rFonts w:asciiTheme="minorHAnsi" w:hAnsiTheme="minorHAnsi"/>
-          <w:color w:val="auto"/>
-          <w:lang w:val="en-GB"/>
-        </w:rPr>
-      </w:pPr>
-      <w:r>
-        <w:rPr>
-          <w:rFonts w:asciiTheme="minorHAnsi" w:hAnsiTheme="minorHAnsi"/>
-          <w:color w:val="auto"/>
-          <w:lang w:val="en-GB"/>
-        </w:rPr>
-        <w:t xml:space="preserve">The Ripple Effects goal for the project is to </w:t>
+        <w:rPr>
+          <w:rFonts w:asciiTheme="minorHAnsi" w:hAnsiTheme="minorHAnsi"/>
+          <w:color w:val="auto"/>
+          <w:lang w:val="en-ZA"/>
+        </w:rPr>
+      </w:pPr>
+      <w:r>
+        <w:rPr>
+          <w:rFonts w:asciiTheme="minorHAnsi" w:hAnsiTheme="minorHAnsi"/>
+          <w:color w:val="auto"/>
+          <w:lang w:val="en-GB"/>
+        </w:rPr>
+        <w:t xml:space="preserve">The business/client that we will be using in the project will provide permission for the use of their name, logo, services, and products. </w:t>
+      </w:r>
+      <w:r>
+        <w:rPr>
+          <w:rFonts w:asciiTheme="minorHAnsi" w:hAnsiTheme="minorHAnsi"/>
+          <w:color w:val="auto"/>
+          <w:lang w:val="en-GB"/>
+        </w:rPr>
+        <w:t>Thus, they will act as a supporting stakeholder. For this project, the sponsor will be the university (Nelson Mandela University) / lecturer (</w:t>
+      </w:r>
+      <w:r>
+        <w:rPr>
+          <w:rFonts w:asciiTheme="minorHAnsi" w:hAnsiTheme="minorHAnsi"/>
+          <w:color w:val="auto"/>
+          <w:lang w:val="en-ZA"/>
+        </w:rPr>
+        <w:t xml:space="preserve">Mr </w:t>
+      </w:r>
+      <w:proofErr w:type="spellStart"/>
+      <w:r>
+        <w:rPr>
+          <w:rFonts w:asciiTheme="minorHAnsi" w:hAnsiTheme="minorHAnsi"/>
+          <w:color w:val="auto"/>
+          <w:lang w:val="en-ZA"/>
+        </w:rPr>
+        <w:t>Vuyolwethu</w:t>
+      </w:r>
+      <w:proofErr w:type="spellEnd"/>
+      <w:r>
+        <w:rPr>
+          <w:rFonts w:asciiTheme="minorHAnsi" w:hAnsiTheme="minorHAnsi"/>
+          <w:color w:val="auto"/>
+          <w:lang w:val="en-ZA"/>
+        </w:rPr>
+        <w:t xml:space="preserve"> </w:t>
+      </w:r>
+      <w:proofErr w:type="spellStart"/>
+      <w:r>
+        <w:rPr>
+          <w:rFonts w:asciiTheme="minorHAnsi" w:hAnsiTheme="minorHAnsi"/>
+          <w:color w:val="auto"/>
+          <w:lang w:val="en-ZA"/>
+        </w:rPr>
+        <w:t>Mdunyelwa</w:t>
+      </w:r>
+      <w:proofErr w:type="spellEnd"/>
+      <w:r>
+        <w:rPr>
+          <w:rFonts w:asciiTheme="minorHAnsi" w:hAnsiTheme="minorHAnsi"/>
+          <w:color w:val="auto"/>
+          <w:lang w:val="en-ZA"/>
+        </w:rPr>
+        <w:t xml:space="preserve">) who oversees the project. </w:t>
       </w:r>
     </w:p>
     <w:p>
@@ -6338,14 +6428,124 @@
           <w:ilvl w:val="0"/>
           <w:numId w:val="0"/>
         </w:numPr>
-        <w:ind w:left="432" w:hanging="432"/>
-        <w:jc w:val="both"/>
-        <w:rPr>
-          <w:rFonts w:asciiTheme="minorHAnsi" w:hAnsiTheme="minorHAnsi"/>
-          <w:color w:val="00B0F0"/>
-          <w:lang w:val="en-GB"/>
-        </w:rPr>
-      </w:pPr>
+        <w:rPr>
+          <w:rFonts w:asciiTheme="minorHAnsi" w:hAnsiTheme="minorHAnsi"/>
+          <w:color w:val="auto"/>
+          <w:lang w:val="en-GB"/>
+        </w:rPr>
+      </w:pPr>
+      <w:r>
+        <w:rPr>
+          <w:rFonts w:asciiTheme="minorHAnsi" w:hAnsiTheme="minorHAnsi"/>
+          <w:color w:val="auto"/>
+          <w:lang w:val="en-ZA"/>
+        </w:rPr>
+        <w:lastRenderedPageBreak/>
+        <w:t xml:space="preserve">The project manager for this project is </w:t>
+      </w:r>
+      <w:r>
+        <w:rPr>
+          <w:rFonts w:asciiTheme="minorHAnsi" w:hAnsiTheme="minorHAnsi"/>
+          <w:color w:val="auto"/>
+          <w:lang w:val="en-ZA"/>
+        </w:rPr>
+        <w:t xml:space="preserve">Tinotenda </w:t>
+      </w:r>
+      <w:proofErr w:type="spellStart"/>
+      <w:r>
+        <w:rPr>
+          <w:rFonts w:asciiTheme="minorHAnsi" w:hAnsiTheme="minorHAnsi"/>
+          <w:color w:val="auto"/>
+          <w:lang w:val="en-ZA"/>
+        </w:rPr>
+        <w:t>Mhedziso</w:t>
+      </w:r>
+      <w:proofErr w:type="spellEnd"/>
+      <w:r>
+        <w:rPr>
+          <w:rFonts w:asciiTheme="minorHAnsi" w:hAnsiTheme="minorHAnsi"/>
+          <w:color w:val="auto"/>
+          <w:lang w:val="en-ZA"/>
+        </w:rPr>
+        <w:t>, The Ripple Effects project leader. He coordinates tasks, makes sure deadlines are met, and submits submissions on behalf of the group.</w:t>
+      </w:r>
+    </w:p>
+    <w:p>
+      <w:pPr>
+        <w:pStyle w:val="List-Item-1-ItemPara-XY"/>
+        <w:numPr>
+          <w:ilvl w:val="0"/>
+          <w:numId w:val="0"/>
+        </w:numPr>
+        <w:rPr>
+          <w:rFonts w:asciiTheme="minorHAnsi" w:hAnsiTheme="minorHAnsi"/>
+          <w:lang w:val="en-GB"/>
+        </w:rPr>
+      </w:pPr>
+      <w:r>
+        <w:rPr>
+          <w:rFonts w:asciiTheme="minorHAnsi" w:hAnsiTheme="minorHAnsi"/>
+          <w:lang w:val="en-GB"/>
+        </w:rPr>
+        <w:t xml:space="preserve">Other stakeholders like the project team are important as we work together to create and handle the database, design, front-end, back-end, documentation as well as reporting for the </w:t>
+      </w:r>
+      <w:r>
+        <w:rPr>
+          <w:rFonts w:asciiTheme="minorHAnsi" w:hAnsiTheme="minorHAnsi"/>
+          <w:i/>
+          <w:iCs/>
+          <w:lang w:val="en-GB"/>
+        </w:rPr>
+        <w:t>SplashScreen</w:t>
+      </w:r>
+      <w:r>
+        <w:rPr>
+          <w:rFonts w:asciiTheme="minorHAnsi" w:hAnsiTheme="minorHAnsi"/>
+          <w:i/>
+          <w:iCs/>
+          <w:lang w:val="en-GB"/>
+        </w:rPr>
+        <w:t xml:space="preserve">. </w:t>
+      </w:r>
+      <w:r>
+        <w:rPr>
+          <w:rFonts w:asciiTheme="minorHAnsi" w:hAnsiTheme="minorHAnsi"/>
+          <w:lang w:val="en-GB"/>
+        </w:rPr>
+        <w:t xml:space="preserve">Our module lecturer is also an important stakeholder as they ensure academic compliance, provide guidance, </w:t>
+      </w:r>
+      <w:r>
+        <w:rPr>
+          <w:rFonts w:asciiTheme="minorHAnsi" w:hAnsiTheme="minorHAnsi"/>
+          <w:lang w:val="en-GB"/>
+        </w:rPr>
+        <w:t xml:space="preserve">and will be marking and grading our project. The client (end users) are important stakeholders since the </w:t>
+      </w:r>
+      <w:r>
+        <w:rPr>
+          <w:rFonts w:asciiTheme="minorHAnsi" w:hAnsiTheme="minorHAnsi"/>
+          <w:i/>
+          <w:iCs/>
+          <w:lang w:val="en-GB"/>
+        </w:rPr>
+        <w:t>SplashScreen</w:t>
+      </w:r>
+      <w:r>
+        <w:rPr>
+          <w:rFonts w:asciiTheme="minorHAnsi" w:hAnsiTheme="minorHAnsi"/>
+          <w:i/>
+          <w:iCs/>
+          <w:lang w:val="en-GB"/>
+        </w:rPr>
+        <w:t xml:space="preserve"> </w:t>
+      </w:r>
+      <w:r>
+        <w:rPr>
+          <w:rFonts w:asciiTheme="minorHAnsi" w:hAnsiTheme="minorHAnsi"/>
+          <w:lang w:val="en-GB"/>
+        </w:rPr>
+        <w:t>is designed around their needs to shape the usability and features of the system. The reference business also plays a great role as they will clarify about their services, products and processes for accurate system representation.</w:t>
+      </w:r>
     </w:p>
     <w:p>
       <w:pPr>
@@ -6384,7 +6584,6 @@
           <w:color w:val="00B0F0"/>
           <w:lang w:val="en-GB"/>
         </w:rPr>
-        <w:lastRenderedPageBreak/>
         <w:t xml:space="preserve">Questions that may impact a project plan: </w:t>
       </w:r>
     </w:p>
@@ -6867,7 +7066,17 @@
           <w:color w:val="auto"/>
           <w:lang w:val="en-GB"/>
         </w:rPr>
-        <w:t xml:space="preserve">e will be completing bi-weekly reviews with our client through sharing our current documentation and collecting responses from </w:t>
+        <w:t xml:space="preserve">e will be completing bi-weekly reviews with our client through </w:t>
+      </w:r>
+      <w:r>
+        <w:rPr>
+          <w:rFonts w:asciiTheme="minorHAnsi" w:hAnsiTheme="minorHAnsi"/>
+          <w:iCs/>
+          <w:color w:val="auto"/>
+          <w:lang w:val="en-GB"/>
+        </w:rPr>
+        <w:lastRenderedPageBreak/>
+        <w:t xml:space="preserve">sharing our current documentation and collecting responses from </w:t>
       </w:r>
       <w:r>
         <w:rPr>
@@ -7182,7 +7391,6 @@
           <w:b/>
           <w:lang w:val="en-GB"/>
         </w:rPr>
-        <w:lastRenderedPageBreak/>
         <w:t>Platform:</w:t>
       </w:r>
       <w:r>
@@ -7519,6 +7727,7 @@
         <w:rPr>
           <w:lang w:val="en-GB"/>
         </w:rPr>
+        <w:lastRenderedPageBreak/>
         <w:t xml:space="preserve"> </w:t>
       </w:r>
       <w:r>
@@ -7581,7 +7790,6 @@
           <w:noProof/>
           <w:lang w:val="en-GB"/>
         </w:rPr>
-        <w:lastRenderedPageBreak/>
         <w:drawing>
           <wp:inline distT="0" distB="0" distL="0" distR="0" wp14:anchorId="312E2C8A" wp14:editId="2549F24A">
             <wp:extent cx="5727700" cy="2842895"/>
@@ -7916,6 +8124,7 @@
           <w:color w:val="auto"/>
           <w:lang w:val="en-GB"/>
         </w:rPr>
+        <w:lastRenderedPageBreak/>
         <w:t xml:space="preserve">As </w:t>
       </w:r>
       <w:r>
@@ -8108,8 +8317,9 @@
           <w:color w:val="00B0F0"/>
           <w:lang w:val="en-GB"/>
         </w:rPr>
-        <w:t xml:space="preserve">The entire project could be ruined </w:t>
-      </w:r>
+        <w:t xml:space="preserve">The entire project could be ruined if a woman in labour runs across a road and a driver </w:t>
+      </w:r>
+      <w:proofErr w:type="gramStart"/>
       <w:r>
         <w:rPr>
           <w:rFonts w:asciiTheme="minorHAnsi" w:hAnsiTheme="minorHAnsi" w:cstheme="minorBidi"/>
@@ -8118,10 +8328,9 @@
           <w:color w:val="00B0F0"/>
           <w:lang w:val="en-GB"/>
         </w:rPr>
-        <w:lastRenderedPageBreak/>
-        <w:t xml:space="preserve">if a woman in labour runs across a road and a driver </w:t>
-      </w:r>
-      <w:proofErr w:type="gramStart"/>
+        <w:t>has to</w:t>
+      </w:r>
+      <w:proofErr w:type="gramEnd"/>
       <w:r>
         <w:rPr>
           <w:rFonts w:asciiTheme="minorHAnsi" w:hAnsiTheme="minorHAnsi" w:cstheme="minorBidi"/>
@@ -8130,26 +8339,35 @@
           <w:color w:val="00B0F0"/>
           <w:lang w:val="en-GB"/>
         </w:rPr>
-        <w:t>has to</w:t>
-      </w:r>
-      <w:proofErr w:type="gramEnd"/>
-      <w:r>
+        <w:t xml:space="preserve"> swerve to avoid her. The driver crashes into a bus and loses a wheel, which rolls across the road, pulls along a bag of dynamite, which was about to be used. The dynamite then explodes next to a lamppost, which shoots, like a rocket, through the window of the project teams office. The rocket hits the project leader in the head and the project leader, by mistake, deletes all the code, which has been written. The rocket continues through the office and finally lands on a shelf filled with super magnets, which then fall onto the server, which contains all the backups and removes them all.</w:t>
+      </w:r>
+      <w:r>
+        <w:rPr>
+          <w:rFonts w:asciiTheme="minorHAnsi" w:hAnsiTheme="minorHAnsi" w:cstheme="minorBidi"/>
+          <w:color w:val="00B0F0"/>
+          <w:lang w:val="en-GB"/>
+        </w:rPr>
+        <w:t xml:space="preserve"> But how likely is this? </w:t>
+      </w:r>
+    </w:p>
+    <w:p>
+      <w:pPr>
+        <w:pStyle w:val="ParaBlock-XY"/>
+        <w:jc w:val="both"/>
         <w:rPr>
           <w:rFonts w:asciiTheme="minorHAnsi" w:hAnsiTheme="minorHAnsi" w:cstheme="minorBidi"/>
           <w:i/>
-          <w:iCs/>
-          <w:color w:val="00B0F0"/>
-          <w:lang w:val="en-GB"/>
-        </w:rPr>
-        <w:t xml:space="preserve"> swerve to avoid her. The driver crashes into a bus and loses a wheel, which rolls across the road, pulls along a bag of dynamite, which was about to be used. The dynamite then explodes next to a lamppost, which shoots, like a rocket, through the window of the project teams office. The rocket hits the project leader in the head and the project leader, by mistake, deletes all the code, which has been written. The rocket continues through the office and finally lands on a shelf filled with super magnets, which then fall onto the server, which contains all the backups and removes them all.</w:t>
-      </w:r>
+          <w:color w:val="00B0F0"/>
+          <w:lang w:val="en-GB"/>
+        </w:rPr>
+      </w:pPr>
       <w:r>
         <w:rPr>
           <w:rFonts w:asciiTheme="minorHAnsi" w:hAnsiTheme="minorHAnsi" w:cstheme="minorBidi"/>
           <w:color w:val="00B0F0"/>
           <w:lang w:val="en-GB"/>
         </w:rPr>
-        <w:t xml:space="preserve"> But how likely is this? </w:t>
+        <w:t xml:space="preserve">Once you have identified the risks, you need to decide how you will handle those risks. It is a good idea to divide the risks into four main categories: </w:t>
       </w:r>
     </w:p>
     <w:p>
@@ -8166,10 +8384,28 @@
       <w:r>
         <w:rPr>
           <w:rFonts w:asciiTheme="minorHAnsi" w:hAnsiTheme="minorHAnsi" w:cstheme="minorBidi"/>
-          <w:color w:val="00B0F0"/>
-          <w:lang w:val="en-GB"/>
-        </w:rPr>
-        <w:t xml:space="preserve">Once you have identified the risks, you need to decide how you will handle those risks. It is a good idea to divide the risks into four main categories: </w:t>
+          <w:b/>
+          <w:bCs/>
+          <w:color w:val="00B0F0"/>
+          <w:lang w:val="en-GB"/>
+        </w:rPr>
+        <w:t>Acceptable risks:</w:t>
+      </w:r>
+      <w:r>
+        <w:rPr>
+          <w:rFonts w:asciiTheme="minorHAnsi" w:hAnsiTheme="minorHAnsi" w:cstheme="minorBidi"/>
+          <w:color w:val="00B0F0"/>
+          <w:lang w:val="en-GB"/>
+        </w:rPr>
+        <w:t xml:space="preserve">  </w:t>
+      </w:r>
+      <w:r>
+        <w:rPr>
+          <w:rFonts w:asciiTheme="minorHAnsi" w:hAnsiTheme="minorHAnsi" w:cstheme="minorBidi"/>
+          <w:color w:val="00B0F0"/>
+          <w:lang w:val="en-GB"/>
+        </w:rPr>
+        <w:t>We decide that the risk is very unlikely, or possibly, that the costs if that event happens, are lower than the expenses which are necessary to prevent the event from taking place.</w:t>
       </w:r>
     </w:p>
     <w:p>
@@ -8191,7 +8427,7 @@
           <w:color w:val="00B0F0"/>
           <w:lang w:val="en-GB"/>
         </w:rPr>
-        <w:t>Acceptable risks:</w:t>
+        <w:t>Avoidable risks:</w:t>
       </w:r>
       <w:r>
         <w:rPr>
@@ -8199,7 +8435,7 @@
           <w:color w:val="00B0F0"/>
           <w:lang w:val="en-GB"/>
         </w:rPr>
-        <w:t xml:space="preserve">  </w:t>
+        <w:t xml:space="preserve"> </w:t>
       </w:r>
       <w:r>
         <w:rPr>
@@ -8207,7 +8443,25 @@
           <w:color w:val="00B0F0"/>
           <w:lang w:val="en-GB"/>
         </w:rPr>
-        <w:t>We decide that the risk is very unlikely, or possibly, that the costs if that event happens, are lower than the expenses which are necessary to prevent the event from taking place.</w:t>
+        <w:t xml:space="preserve"> We </w:t>
+      </w:r>
+      <w:proofErr w:type="gramStart"/>
+      <w:r>
+        <w:rPr>
+          <w:rFonts w:asciiTheme="minorHAnsi" w:hAnsiTheme="minorHAnsi" w:cstheme="minorBidi"/>
+          <w:color w:val="00B0F0"/>
+          <w:lang w:val="en-GB"/>
+        </w:rPr>
+        <w:t>take action</w:t>
+      </w:r>
+      <w:proofErr w:type="gramEnd"/>
+      <w:r>
+        <w:rPr>
+          <w:rFonts w:asciiTheme="minorHAnsi" w:hAnsiTheme="minorHAnsi" w:cstheme="minorBidi"/>
+          <w:color w:val="00B0F0"/>
+          <w:lang w:val="en-GB"/>
+        </w:rPr>
+        <w:t xml:space="preserve"> which ensures that we prevent a certain event or condition. We might create backups of all the code and store it in two separate locations. Then we avoid the risk of losing anything,</w:t>
       </w:r>
     </w:p>
     <w:p>
@@ -8229,7 +8483,7 @@
           <w:color w:val="00B0F0"/>
           <w:lang w:val="en-GB"/>
         </w:rPr>
-        <w:t>Avoidable risks:</w:t>
+        <w:t>Minimizable risks:</w:t>
       </w:r>
       <w:r>
         <w:rPr>
@@ -8237,33 +8491,7 @@
           <w:color w:val="00B0F0"/>
           <w:lang w:val="en-GB"/>
         </w:rPr>
-        <w:t xml:space="preserve"> </w:t>
-      </w:r>
-      <w:r>
-        <w:rPr>
-          <w:rFonts w:asciiTheme="minorHAnsi" w:hAnsiTheme="minorHAnsi" w:cstheme="minorBidi"/>
-          <w:color w:val="00B0F0"/>
-          <w:lang w:val="en-GB"/>
-        </w:rPr>
-        <w:t xml:space="preserve"> We </w:t>
-      </w:r>
-      <w:proofErr w:type="gramStart"/>
-      <w:r>
-        <w:rPr>
-          <w:rFonts w:asciiTheme="minorHAnsi" w:hAnsiTheme="minorHAnsi" w:cstheme="minorBidi"/>
-          <w:color w:val="00B0F0"/>
-          <w:lang w:val="en-GB"/>
-        </w:rPr>
-        <w:t>take action</w:t>
-      </w:r>
-      <w:proofErr w:type="gramEnd"/>
-      <w:r>
-        <w:rPr>
-          <w:rFonts w:asciiTheme="minorHAnsi" w:hAnsiTheme="minorHAnsi" w:cstheme="minorBidi"/>
-          <w:color w:val="00B0F0"/>
-          <w:lang w:val="en-GB"/>
-        </w:rPr>
-        <w:t xml:space="preserve"> which ensures that we prevent a certain event or condition. We might create backups of all the code and store it in two separate locations. Then we avoid the risk of losing anything,</w:t>
+        <w:t xml:space="preserve"> We take steps to ensure that the likelihood of something happening is less. We can create a bonus structure to make sure that people do not leave.</w:t>
       </w:r>
     </w:p>
     <w:p>
@@ -8272,7 +8500,6 @@
         <w:jc w:val="both"/>
         <w:rPr>
           <w:rFonts w:asciiTheme="minorHAnsi" w:hAnsiTheme="minorHAnsi" w:cstheme="minorBidi"/>
-          <w:i/>
           <w:color w:val="00B0F0"/>
           <w:lang w:val="en-GB"/>
         </w:rPr>
@@ -8285,7 +8512,7 @@
           <w:color w:val="00B0F0"/>
           <w:lang w:val="en-GB"/>
         </w:rPr>
-        <w:t>Minimizable risks:</w:t>
+        <w:t>Transferable risks:</w:t>
       </w:r>
       <w:r>
         <w:rPr>
@@ -8293,36 +8520,16 @@
           <w:color w:val="00B0F0"/>
           <w:lang w:val="en-GB"/>
         </w:rPr>
-        <w:t xml:space="preserve"> We take steps to ensure that the likelihood of something happening is less. We can create a bonus structure to make sure that people do not leave.</w:t>
-      </w:r>
-    </w:p>
-    <w:p>
-      <w:pPr>
-        <w:pStyle w:val="ParaBlock-XY"/>
-        <w:jc w:val="both"/>
+        <w:t xml:space="preserve"> This means that we transfer the risk to someone else. For example, we might send part of the work to another company. Then it is the other company, which needs to assume the risk.  Once we have categorised all the risks, we need to decide exactly what needs to be done, if something should be done. We need to prepare ourselves as best we can so that any potential events have as little impact on the project as possible. We can, of course, have free fruit available at work and encourage everyone to exercise regularly. But someone </w:t>
+      </w:r>
+      <w:r>
         <w:rPr>
           <w:rFonts w:asciiTheme="minorHAnsi" w:hAnsiTheme="minorHAnsi" w:cstheme="minorBidi"/>
           <w:color w:val="00B0F0"/>
           <w:lang w:val="en-GB"/>
         </w:rPr>
-      </w:pPr>
-      <w:r>
-        <w:rPr>
-          <w:rFonts w:asciiTheme="minorHAnsi" w:hAnsiTheme="minorHAnsi" w:cstheme="minorBidi"/>
-          <w:b/>
-          <w:bCs/>
-          <w:color w:val="00B0F0"/>
-          <w:lang w:val="en-GB"/>
-        </w:rPr>
-        <w:t>Transferable risks:</w:t>
-      </w:r>
-      <w:r>
-        <w:rPr>
-          <w:rFonts w:asciiTheme="minorHAnsi" w:hAnsiTheme="minorHAnsi" w:cstheme="minorBidi"/>
-          <w:color w:val="00B0F0"/>
-          <w:lang w:val="en-GB"/>
-        </w:rPr>
-        <w:t xml:space="preserve"> This means that we transfer the risk to someone else. For example, we might send part of the work to another company. Then it is the other company, which needs to assume the risk.  Once we have categorised all the risks, we need to decide exactly what needs to be done, if something should be done. We need to prepare ourselves as best we can so that any potential events have as little impact on the project as possible. We can, of course, have free fruit available at work and encourage everyone to exercise regularly. But someone will get sick in any case and then it is great to know how we handle that. Who is going to take over the sick person's work? When is it necessary for someone to step in? Should the person step in be someone in the team or someone from outside the team? In the case of the latter, where should the person be brought in from? How much </w:t>
+        <w:lastRenderedPageBreak/>
+        <w:t xml:space="preserve">will get sick in any case and then it is great to know how we handle that. Who is going to take over the sick person's work? When is it necessary for someone to step in? Should the person step in be someone in the team or someone from outside the team? In the case of the latter, where should the person be brought in from? How much </w:t>
       </w:r>
       <w:r>
         <w:rPr>
@@ -8471,7 +8678,6 @@
     <w:p>
       <w:proofErr w:type="spellStart"/>
       <w:r>
-        <w:lastRenderedPageBreak/>
         <w:t>Centers</w:t>
       </w:r>
       <w:proofErr w:type="spellEnd"/>
@@ -8764,6 +8970,7 @@
         <w:rPr>
           <w:highlight w:val="yellow"/>
         </w:rPr>
+        <w:lastRenderedPageBreak/>
         <w:t xml:space="preserve">South African Government. (n.d.). </w:t>
       </w:r>
       <w:r>
@@ -8944,7 +9151,6 @@
     <w:p/>
     <w:p>
       <w:r>
-        <w:lastRenderedPageBreak/>
         <w:t xml:space="preserve">City of Cape Town. (2019). </w:t>
       </w:r>
       <w:r>
@@ -9055,21 +9261,7 @@
             <w:rStyle w:val="Hyperlink"/>
             <w:highlight w:val="yellow"/>
           </w:rPr>
-          <w:t>T</w:t>
-        </w:r>
-        <w:r>
-          <w:rPr>
-            <w:rStyle w:val="Hyperlink"/>
-            <w:highlight w:val="yellow"/>
-          </w:rPr>
-          <w:t>h</w:t>
-        </w:r>
-        <w:r>
-          <w:rPr>
-            <w:rStyle w:val="Hyperlink"/>
-            <w:highlight w:val="yellow"/>
-          </w:rPr>
-          <w:t>e Washington Post</w:t>
+          <w:t>The Washington Post</w:t>
         </w:r>
       </w:hyperlink>
     </w:p>

--- a/Documentation/The Ripple Effect - BUSINESS CASE.docx
+++ b/Documentation/The Ripple Effect - BUSINESS CASE.docx
@@ -16,6 +16,171 @@
           <w:szCs w:val="56"/>
           <w:lang w:val="en-GB"/>
         </w:rPr>
+        <w:t>Table of contents</w:t>
+      </w:r>
+      <w:r>
+        <w:rPr>
+          <w:sz w:val="56"/>
+          <w:szCs w:val="56"/>
+          <w:lang w:val="en-GB"/>
+        </w:rPr>
+        <w:t xml:space="preserve"> </w:t>
+      </w:r>
+    </w:p>
+    <w:p>
+      <w:pPr>
+        <w:rPr>
+          <w:sz w:val="28"/>
+          <w:szCs w:val="28"/>
+          <w:lang w:val="en-GB"/>
+        </w:rPr>
+      </w:pPr>
+    </w:p>
+    <w:p>
+      <w:pPr>
+        <w:rPr>
+          <w:sz w:val="56"/>
+          <w:szCs w:val="56"/>
+          <w:lang w:val="en-GB"/>
+        </w:rPr>
+      </w:pPr>
+    </w:p>
+    <w:p>
+      <w:pPr>
+        <w:rPr>
+          <w:sz w:val="56"/>
+          <w:szCs w:val="56"/>
+          <w:lang w:val="en-GB"/>
+        </w:rPr>
+      </w:pPr>
+      <w:r>
+        <w:rPr>
+          <w:sz w:val="56"/>
+          <w:szCs w:val="56"/>
+          <w:lang w:val="en-GB"/>
+        </w:rPr>
+        <w:t>*Front page will be added when done*</w:t>
+      </w:r>
+    </w:p>
+    <w:p>
+      <w:pPr>
+        <w:rPr>
+          <w:sz w:val="56"/>
+          <w:szCs w:val="56"/>
+          <w:lang w:val="en-GB"/>
+        </w:rPr>
+      </w:pPr>
+    </w:p>
+    <w:p>
+      <w:pPr>
+        <w:rPr>
+          <w:sz w:val="56"/>
+          <w:szCs w:val="56"/>
+          <w:lang w:val="en-GB"/>
+        </w:rPr>
+      </w:pPr>
+    </w:p>
+    <w:p>
+      <w:pPr>
+        <w:rPr>
+          <w:sz w:val="56"/>
+          <w:szCs w:val="56"/>
+          <w:lang w:val="en-GB"/>
+        </w:rPr>
+      </w:pPr>
+    </w:p>
+    <w:p>
+      <w:pPr>
+        <w:rPr>
+          <w:sz w:val="56"/>
+          <w:szCs w:val="56"/>
+          <w:lang w:val="en-GB"/>
+        </w:rPr>
+      </w:pPr>
+    </w:p>
+    <w:p>
+      <w:pPr>
+        <w:rPr>
+          <w:sz w:val="56"/>
+          <w:szCs w:val="56"/>
+          <w:lang w:val="en-GB"/>
+        </w:rPr>
+      </w:pPr>
+    </w:p>
+    <w:p>
+      <w:pPr>
+        <w:rPr>
+          <w:sz w:val="56"/>
+          <w:szCs w:val="56"/>
+          <w:lang w:val="en-GB"/>
+        </w:rPr>
+      </w:pPr>
+    </w:p>
+    <w:p>
+      <w:pPr>
+        <w:rPr>
+          <w:sz w:val="56"/>
+          <w:szCs w:val="56"/>
+          <w:lang w:val="en-GB"/>
+        </w:rPr>
+      </w:pPr>
+    </w:p>
+    <w:p>
+      <w:pPr>
+        <w:rPr>
+          <w:sz w:val="56"/>
+          <w:szCs w:val="56"/>
+          <w:lang w:val="en-GB"/>
+        </w:rPr>
+      </w:pPr>
+    </w:p>
+    <w:p>
+      <w:pPr>
+        <w:rPr>
+          <w:sz w:val="56"/>
+          <w:szCs w:val="56"/>
+          <w:lang w:val="en-GB"/>
+        </w:rPr>
+      </w:pPr>
+    </w:p>
+    <w:p>
+      <w:pPr>
+        <w:rPr>
+          <w:sz w:val="56"/>
+          <w:szCs w:val="56"/>
+          <w:lang w:val="en-GB"/>
+        </w:rPr>
+      </w:pPr>
+    </w:p>
+    <w:p>
+      <w:pPr>
+        <w:rPr>
+          <w:sz w:val="56"/>
+          <w:szCs w:val="56"/>
+          <w:lang w:val="en-GB"/>
+        </w:rPr>
+      </w:pPr>
+      <w:r>
+        <w:rPr>
+          <w:sz w:val="56"/>
+          <w:szCs w:val="56"/>
+          <w:lang w:val="en-GB"/>
+        </w:rPr>
+        <w:br w:type="page"/>
+      </w:r>
+    </w:p>
+    <w:p>
+      <w:pPr>
+        <w:pStyle w:val="Title"/>
+        <w:rPr>
+          <w:lang w:val="en-GB"/>
+        </w:rPr>
+      </w:pPr>
+      <w:r>
+        <w:rPr>
+          <w:lang w:val="en-GB"/>
+        </w:rPr>
+        <w:lastRenderedPageBreak/>
         <w:t xml:space="preserve">Business case </w:t>
       </w:r>
     </w:p>
@@ -56,38 +221,15 @@
     </w:p>
     <w:p>
       <w:pPr>
-        <w:rPr>
-          <w:b/>
-          <w:sz w:val="28"/>
-          <w:szCs w:val="28"/>
-          <w:lang w:val="en-GB"/>
-        </w:rPr>
-      </w:pPr>
-      <w:r>
-        <w:rPr>
-          <w:b/>
-          <w:sz w:val="28"/>
-          <w:szCs w:val="28"/>
-          <w:lang w:val="en-GB"/>
-        </w:rPr>
+        <w:pStyle w:val="subtitle"/>
+      </w:pPr>
+      <w:r>
         <w:t xml:space="preserve">1.1 </w:t>
       </w:r>
       <w:r>
-        <w:rPr>
-          <w:b/>
-          <w:sz w:val="28"/>
-          <w:szCs w:val="28"/>
-          <w:lang w:val="en-GB"/>
-        </w:rPr>
         <w:t xml:space="preserve">Pool </w:t>
       </w:r>
       <w:r>
-        <w:rPr>
-          <w:b/>
-          <w:sz w:val="28"/>
-          <w:szCs w:val="28"/>
-          <w:lang w:val="en-GB"/>
-        </w:rPr>
         <w:t>maintenance in disarray</w:t>
       </w:r>
     </w:p>
@@ -467,31 +609,14 @@
     </w:p>
     <w:p>
       <w:pPr>
-        <w:rPr>
-          <w:b/>
-          <w:sz w:val="28"/>
-          <w:szCs w:val="28"/>
-          <w:lang w:val="en-GB"/>
-        </w:rPr>
+        <w:pStyle w:val="subtitle"/>
       </w:pPr>
       <w:proofErr w:type="gramStart"/>
       <w:r>
-        <w:rPr>
-          <w:b/>
-          <w:sz w:val="28"/>
-          <w:szCs w:val="28"/>
-          <w:lang w:val="en-GB"/>
-        </w:rPr>
         <w:t>1.2  Project</w:t>
       </w:r>
       <w:proofErr w:type="gramEnd"/>
       <w:r>
-        <w:rPr>
-          <w:b/>
-          <w:sz w:val="28"/>
-          <w:szCs w:val="28"/>
-          <w:lang w:val="en-GB"/>
-        </w:rPr>
         <w:t xml:space="preserve"> objectives</w:t>
       </w:r>
     </w:p>
@@ -1366,31 +1491,14 @@
     </w:p>
     <w:p>
       <w:pPr>
-        <w:rPr>
-          <w:b/>
-          <w:sz w:val="28"/>
-          <w:szCs w:val="28"/>
-          <w:lang w:val="en-GB"/>
-        </w:rPr>
+        <w:pStyle w:val="subtitle"/>
       </w:pPr>
       <w:proofErr w:type="gramStart"/>
       <w:r>
-        <w:rPr>
-          <w:b/>
-          <w:sz w:val="28"/>
-          <w:szCs w:val="28"/>
-          <w:lang w:val="en-GB"/>
-        </w:rPr>
         <w:t>1.3  Problem</w:t>
       </w:r>
       <w:proofErr w:type="gramEnd"/>
       <w:r>
-        <w:rPr>
-          <w:b/>
-          <w:sz w:val="28"/>
-          <w:szCs w:val="28"/>
-          <w:lang w:val="en-GB"/>
-        </w:rPr>
         <w:t xml:space="preserve"> background</w:t>
       </w:r>
     </w:p>
@@ -1430,7 +1538,7 @@
           <w:color w:val="00B0F0"/>
           <w:lang w:val="en-GB"/>
         </w:rPr>
-        <w:t xml:space="preserve"> reader to better understand the problem, this section must provide an overview of the problem area using existing sources, e.g. web references, conference papers, white papers, patents or journal articles.  You are required to use proper APA referencing.  The idea with this section is that if a reader </w:t>
+        <w:t xml:space="preserve"> reader to better understand the problem, this section must provide an overview of the problem area using existing sources, e.g. web references, conference papers, white papers, patents or journal articles.  </w:t>
       </w:r>
       <w:r>
         <w:rPr>
@@ -1438,7 +1546,7 @@
           <w:lang w:val="en-GB"/>
         </w:rPr>
         <w:lastRenderedPageBreak/>
-        <w:t>has no knowledge of the real-world problem area; this section should provide them enough background to understand the issue, e.g. an overview of the process that healthcare workers use when visiting patients in remote areas.</w:t>
+        <w:t>You are required to use proper APA referencing.  The idea with this section is that if a reader has no knowledge of the real-world problem area; this section should provide them enough background to understand the issue, e.g. an overview of the process that healthcare workers use when visiting patients in remote areas.</w:t>
       </w:r>
     </w:p>
     <w:p>
@@ -1667,11 +1775,8 @@
         </w:rPr>
       </w:pPr>
       <w:r>
-        <w:t xml:space="preserve">The health and safety dimension requires a disciplined approach to water chemistry. International public-health guidance, used globally by operators and many residential </w:t>
-      </w:r>
-      <w:r>
         <w:lastRenderedPageBreak/>
-        <w:t xml:space="preserve">guides, recommends maintaining free chlorine at 1-2+ ppm depending on cyanuric acid and pH between 7.0-7.8 to control pathogens and protect bathers and equipment, reinforcing the value of guided testing, calculators, and reminders for non-expert users </w:t>
+        <w:t xml:space="preserve">The health and safety dimension requires a disciplined approach to water chemistry. International public-health guidance, used globally by operators and many residential guides, recommends maintaining free chlorine at 1-2+ ppm depending on cyanuric acid and pH between 7.0-7.8 to control pathogens and protect bathers and equipment, reinforcing the value of guided testing, calculators, and reminders for non-expert users </w:t>
       </w:r>
       <w:r>
         <w:rPr>
@@ -1775,11 +1880,8 @@
         </w:rPr>
       </w:pPr>
       <w:r>
-        <w:t xml:space="preserve">By combining these elements, such a system could address multiple local challenges simultaneously, including reducing water and chemical waste, lowering operational costs, improving compliance with municipal regulations, and ensuring consistent, reliable service. </w:t>
-      </w:r>
-      <w:r>
         <w:lastRenderedPageBreak/>
-        <w:t xml:space="preserve">This aligns with global trends in digital service marketplaces, which demonstrate that centralized platforms improve both user experience and business efficiency </w:t>
+        <w:t xml:space="preserve">By combining these elements, such a system could address multiple local challenges simultaneously, including reducing water and chemical waste, lowering operational costs, improving compliance with municipal regulations, and ensuring consistent, reliable service. This aligns with global trends in digital service marketplaces, which demonstrate that centralized platforms improve both user experience and business efficiency </w:t>
       </w:r>
       <w:r>
         <w:rPr>
@@ -1815,32 +1917,14 @@
     </w:p>
     <w:p>
       <w:pPr>
-        <w:jc w:val="both"/>
-        <w:rPr>
-          <w:b/>
-          <w:sz w:val="28"/>
-          <w:szCs w:val="28"/>
-          <w:lang w:val="en-GB"/>
-        </w:rPr>
+        <w:pStyle w:val="subtitle"/>
       </w:pPr>
       <w:proofErr w:type="gramStart"/>
       <w:r>
-        <w:rPr>
-          <w:b/>
-          <w:sz w:val="28"/>
-          <w:szCs w:val="28"/>
-          <w:lang w:val="en-GB"/>
-        </w:rPr>
         <w:t>1.4  Related</w:t>
       </w:r>
       <w:proofErr w:type="gramEnd"/>
       <w:r>
-        <w:rPr>
-          <w:b/>
-          <w:sz w:val="28"/>
-          <w:szCs w:val="28"/>
-          <w:lang w:val="en-GB"/>
-        </w:rPr>
         <w:t xml:space="preserve"> systems analysis</w:t>
       </w:r>
     </w:p>
@@ -2067,7 +2151,7 @@
         <mc:AlternateContent>
           <mc:Choice Requires="wpg">
             <w:drawing>
-              <wp:inline distT="0" distB="0" distL="0" distR="0" wp14:anchorId="33451930" wp14:editId="0BCC9E06">
+              <wp:inline distT="0" distB="0" distL="0" distR="0" wp14:anchorId="33451930" wp14:editId="7B4F19A4">
                 <wp:extent cx="5439266" cy="4260916"/>
                 <wp:effectExtent l="0" t="0" r="0" b="6350"/>
                 <wp:docPr id="3" name="Group 3"/>
@@ -5139,29 +5223,12 @@
     </w:p>
     <w:p>
       <w:pPr>
-        <w:rPr>
-          <w:b/>
-          <w:sz w:val="28"/>
-          <w:szCs w:val="28"/>
-          <w:lang w:val="en-GB"/>
-        </w:rPr>
-      </w:pPr>
-      <w:r>
-        <w:rPr>
-          <w:b/>
-          <w:sz w:val="28"/>
-          <w:szCs w:val="28"/>
-          <w:lang w:val="en-GB"/>
-        </w:rPr>
+        <w:pStyle w:val="subtitle"/>
+      </w:pPr>
+      <w:r>
         <w:t>1.5 The</w:t>
       </w:r>
       <w:r>
-        <w:rPr>
-          <w:b/>
-          <w:sz w:val="28"/>
-          <w:szCs w:val="28"/>
-          <w:lang w:val="en-GB"/>
-        </w:rPr>
         <w:t xml:space="preserve"> project plan</w:t>
       </w:r>
     </w:p>
@@ -8205,6 +8272,379 @@
     </w:p>
     <w:p>
       <w:pPr>
+        <w:pStyle w:val="subtitle"/>
+      </w:pPr>
+      <w:proofErr w:type="gramStart"/>
+      <w:r>
+        <w:t>1.6  Risk</w:t>
+      </w:r>
+      <w:proofErr w:type="gramEnd"/>
+      <w:r>
+        <w:t xml:space="preserve"> Analysis</w:t>
+      </w:r>
+    </w:p>
+    <w:p>
+      <w:pPr>
+        <w:pStyle w:val="ParaBlock-XY"/>
+        <w:jc w:val="both"/>
+        <w:rPr>
+          <w:rFonts w:asciiTheme="minorHAnsi" w:hAnsiTheme="minorHAnsi" w:cstheme="minorBidi"/>
+          <w:color w:val="auto"/>
+          <w:lang w:val="en-GB"/>
+        </w:rPr>
+      </w:pPr>
+    </w:p>
+    <w:p>
+      <w:pPr>
+        <w:pStyle w:val="ParaBlock-XY"/>
+        <w:jc w:val="both"/>
+        <w:rPr>
+          <w:rFonts w:asciiTheme="minorHAnsi" w:hAnsiTheme="minorHAnsi" w:cstheme="minorBidi"/>
+          <w:i/>
+          <w:color w:val="00B0F0"/>
+          <w:lang w:val="en-GB"/>
+        </w:rPr>
+      </w:pPr>
+      <w:r>
+        <w:rPr>
+          <w:rFonts w:asciiTheme="minorHAnsi" w:hAnsiTheme="minorHAnsi" w:cstheme="minorBidi"/>
+          <w:color w:val="00B0F0"/>
+          <w:lang w:val="en-GB"/>
+        </w:rPr>
+        <w:t xml:space="preserve">A risk can be defined as an unexpected event or condition, which can impact negatively on the entire project. Some will argue that the event or condition can also affect the project in a positive way. </w:t>
+      </w:r>
+    </w:p>
+    <w:p>
+      <w:pPr>
+        <w:pStyle w:val="ParaBlock-XY"/>
+        <w:jc w:val="both"/>
+        <w:rPr>
+          <w:rFonts w:asciiTheme="minorHAnsi" w:hAnsiTheme="minorHAnsi" w:cstheme="minorBidi"/>
+          <w:i/>
+          <w:color w:val="00B0F0"/>
+          <w:lang w:val="en-GB"/>
+        </w:rPr>
+      </w:pPr>
+      <w:r>
+        <w:rPr>
+          <w:rFonts w:asciiTheme="minorHAnsi" w:hAnsiTheme="minorHAnsi" w:cstheme="minorBidi"/>
+          <w:color w:val="00B0F0"/>
+          <w:lang w:val="en-GB"/>
+        </w:rPr>
+        <w:t xml:space="preserve">There are many models, which are used to identify different risks. But we will not go into specific ones here. In general, we can say that to categorise risks can help in the process. You will quickly discover that you need to limit yourself regarding risks during a brainstorming activity. Otherwise, the list of events and conditions can become very long. You need to assess how likely it is that the </w:t>
+      </w:r>
+      <w:proofErr w:type="gramStart"/>
+      <w:r>
+        <w:rPr>
+          <w:rFonts w:asciiTheme="minorHAnsi" w:hAnsiTheme="minorHAnsi" w:cstheme="minorBidi"/>
+          <w:color w:val="00B0F0"/>
+          <w:lang w:val="en-GB"/>
+        </w:rPr>
+        <w:t>particular event</w:t>
+      </w:r>
+      <w:proofErr w:type="gramEnd"/>
+      <w:r>
+        <w:rPr>
+          <w:rFonts w:asciiTheme="minorHAnsi" w:hAnsiTheme="minorHAnsi" w:cstheme="minorBidi"/>
+          <w:color w:val="00B0F0"/>
+          <w:lang w:val="en-GB"/>
+        </w:rPr>
+        <w:t xml:space="preserve"> occurs. </w:t>
+      </w:r>
+      <w:r>
+        <w:rPr>
+          <w:rFonts w:asciiTheme="minorHAnsi" w:hAnsiTheme="minorHAnsi" w:cstheme="minorBidi"/>
+          <w:color w:val="00B0F0"/>
+          <w:lang w:val="en-GB"/>
+        </w:rPr>
+        <w:t xml:space="preserve">For instance:  </w:t>
+      </w:r>
+      <w:r>
+        <w:rPr>
+          <w:rFonts w:asciiTheme="minorHAnsi" w:hAnsiTheme="minorHAnsi" w:cstheme="minorBidi"/>
+          <w:i/>
+          <w:iCs/>
+          <w:color w:val="00B0F0"/>
+          <w:lang w:val="en-GB"/>
+        </w:rPr>
+        <w:t xml:space="preserve">The entire project could be ruined if a woman in labour runs across a road and a driver </w:t>
+      </w:r>
+      <w:proofErr w:type="gramStart"/>
+      <w:r>
+        <w:rPr>
+          <w:rFonts w:asciiTheme="minorHAnsi" w:hAnsiTheme="minorHAnsi" w:cstheme="minorBidi"/>
+          <w:i/>
+          <w:iCs/>
+          <w:color w:val="00B0F0"/>
+          <w:lang w:val="en-GB"/>
+        </w:rPr>
+        <w:t>has to</w:t>
+      </w:r>
+      <w:proofErr w:type="gramEnd"/>
+      <w:r>
+        <w:rPr>
+          <w:rFonts w:asciiTheme="minorHAnsi" w:hAnsiTheme="minorHAnsi" w:cstheme="minorBidi"/>
+          <w:i/>
+          <w:iCs/>
+          <w:color w:val="00B0F0"/>
+          <w:lang w:val="en-GB"/>
+        </w:rPr>
+        <w:t xml:space="preserve"> swerve to avoid her. The driver crashes into a bus and loses a wheel, which rolls across the road, pulls along a bag of dynamite, which was about to be used. The dynamite then explodes next to a lamppost, which shoots, like a rocket, through the window of the project teams office. The rocket hits the project leader in the head and the project leader, by mistake, deletes all the code, which has been written. The rocket continues through the office and finally lands on a shelf filled with super magnets, which then fall onto the server, which contains all the backups and removes them all.</w:t>
+      </w:r>
+      <w:r>
+        <w:rPr>
+          <w:rFonts w:asciiTheme="minorHAnsi" w:hAnsiTheme="minorHAnsi" w:cstheme="minorBidi"/>
+          <w:color w:val="00B0F0"/>
+          <w:lang w:val="en-GB"/>
+        </w:rPr>
+        <w:t xml:space="preserve"> But how likely is this? </w:t>
+      </w:r>
+    </w:p>
+    <w:p>
+      <w:pPr>
+        <w:pStyle w:val="ParaBlock-XY"/>
+        <w:jc w:val="both"/>
+        <w:rPr>
+          <w:rFonts w:asciiTheme="minorHAnsi" w:hAnsiTheme="minorHAnsi" w:cstheme="minorBidi"/>
+          <w:i/>
+          <w:color w:val="00B0F0"/>
+          <w:lang w:val="en-GB"/>
+        </w:rPr>
+      </w:pPr>
+      <w:r>
+        <w:rPr>
+          <w:rFonts w:asciiTheme="minorHAnsi" w:hAnsiTheme="minorHAnsi" w:cstheme="minorBidi"/>
+          <w:color w:val="00B0F0"/>
+          <w:lang w:val="en-GB"/>
+        </w:rPr>
+        <w:t xml:space="preserve">Once you have identified the risks, you need to decide how you will handle those risks. It is a good idea to divide the risks into four main categories: </w:t>
+      </w:r>
+    </w:p>
+    <w:p>
+      <w:pPr>
+        <w:pStyle w:val="ParaBlock-XY"/>
+        <w:jc w:val="both"/>
+        <w:rPr>
+          <w:rFonts w:asciiTheme="minorHAnsi" w:hAnsiTheme="minorHAnsi" w:cstheme="minorBidi"/>
+          <w:i/>
+          <w:color w:val="00B0F0"/>
+          <w:lang w:val="en-GB"/>
+        </w:rPr>
+      </w:pPr>
+      <w:r>
+        <w:rPr>
+          <w:rFonts w:asciiTheme="minorHAnsi" w:hAnsiTheme="minorHAnsi" w:cstheme="minorBidi"/>
+          <w:b/>
+          <w:bCs/>
+          <w:color w:val="00B0F0"/>
+          <w:lang w:val="en-GB"/>
+        </w:rPr>
+        <w:t>Acceptable risks:</w:t>
+      </w:r>
+      <w:r>
+        <w:rPr>
+          <w:rFonts w:asciiTheme="minorHAnsi" w:hAnsiTheme="minorHAnsi" w:cstheme="minorBidi"/>
+          <w:color w:val="00B0F0"/>
+          <w:lang w:val="en-GB"/>
+        </w:rPr>
+        <w:t xml:space="preserve">  </w:t>
+      </w:r>
+      <w:r>
+        <w:rPr>
+          <w:rFonts w:asciiTheme="minorHAnsi" w:hAnsiTheme="minorHAnsi" w:cstheme="minorBidi"/>
+          <w:color w:val="00B0F0"/>
+          <w:lang w:val="en-GB"/>
+        </w:rPr>
+        <w:t>We decide that the risk is very unlikely, or possibly, that the costs if that event happens, are lower than the expenses which are necessary to prevent the event from taking place.</w:t>
+      </w:r>
+    </w:p>
+    <w:p>
+      <w:pPr>
+        <w:pStyle w:val="ParaBlock-XY"/>
+        <w:jc w:val="both"/>
+        <w:rPr>
+          <w:rFonts w:asciiTheme="minorHAnsi" w:hAnsiTheme="minorHAnsi" w:cstheme="minorBidi"/>
+          <w:i/>
+          <w:color w:val="00B0F0"/>
+          <w:lang w:val="en-GB"/>
+        </w:rPr>
+      </w:pPr>
+      <w:r>
+        <w:rPr>
+          <w:rFonts w:asciiTheme="minorHAnsi" w:hAnsiTheme="minorHAnsi" w:cstheme="minorBidi"/>
+          <w:b/>
+          <w:bCs/>
+          <w:color w:val="00B0F0"/>
+          <w:lang w:val="en-GB"/>
+        </w:rPr>
+        <w:t>Avoidable risks:</w:t>
+      </w:r>
+      <w:r>
+        <w:rPr>
+          <w:rFonts w:asciiTheme="minorHAnsi" w:hAnsiTheme="minorHAnsi" w:cstheme="minorBidi"/>
+          <w:color w:val="00B0F0"/>
+          <w:lang w:val="en-GB"/>
+        </w:rPr>
+        <w:t xml:space="preserve"> </w:t>
+      </w:r>
+      <w:r>
+        <w:rPr>
+          <w:rFonts w:asciiTheme="minorHAnsi" w:hAnsiTheme="minorHAnsi" w:cstheme="minorBidi"/>
+          <w:color w:val="00B0F0"/>
+          <w:lang w:val="en-GB"/>
+        </w:rPr>
+        <w:t xml:space="preserve"> We </w:t>
+      </w:r>
+      <w:proofErr w:type="gramStart"/>
+      <w:r>
+        <w:rPr>
+          <w:rFonts w:asciiTheme="minorHAnsi" w:hAnsiTheme="minorHAnsi" w:cstheme="minorBidi"/>
+          <w:color w:val="00B0F0"/>
+          <w:lang w:val="en-GB"/>
+        </w:rPr>
+        <w:t>take action</w:t>
+      </w:r>
+      <w:proofErr w:type="gramEnd"/>
+      <w:r>
+        <w:rPr>
+          <w:rFonts w:asciiTheme="minorHAnsi" w:hAnsiTheme="minorHAnsi" w:cstheme="minorBidi"/>
+          <w:color w:val="00B0F0"/>
+          <w:lang w:val="en-GB"/>
+        </w:rPr>
+        <w:t xml:space="preserve"> which ensures that we prevent a certain event or condition. We might create backups of all the code and store it in two separate locations. Then we avoid the risk of losing anything,</w:t>
+      </w:r>
+    </w:p>
+    <w:p>
+      <w:pPr>
+        <w:pStyle w:val="ParaBlock-XY"/>
+        <w:jc w:val="both"/>
+        <w:rPr>
+          <w:rFonts w:asciiTheme="minorHAnsi" w:hAnsiTheme="minorHAnsi" w:cstheme="minorBidi"/>
+          <w:i/>
+          <w:color w:val="00B0F0"/>
+          <w:lang w:val="en-GB"/>
+        </w:rPr>
+      </w:pPr>
+      <w:r>
+        <w:rPr>
+          <w:rFonts w:asciiTheme="minorHAnsi" w:hAnsiTheme="minorHAnsi" w:cstheme="minorBidi"/>
+          <w:b/>
+          <w:bCs/>
+          <w:color w:val="00B0F0"/>
+          <w:lang w:val="en-GB"/>
+        </w:rPr>
+        <w:t>Minimizable risks:</w:t>
+      </w:r>
+      <w:r>
+        <w:rPr>
+          <w:rFonts w:asciiTheme="minorHAnsi" w:hAnsiTheme="minorHAnsi" w:cstheme="minorBidi"/>
+          <w:color w:val="00B0F0"/>
+          <w:lang w:val="en-GB"/>
+        </w:rPr>
+        <w:t xml:space="preserve"> We take steps to ensure that the likelihood of something happening is less. We can create a bonus structure to make sure that people do not leave.</w:t>
+      </w:r>
+    </w:p>
+    <w:p>
+      <w:pPr>
+        <w:pStyle w:val="ParaBlock-XY"/>
+        <w:jc w:val="both"/>
+        <w:rPr>
+          <w:rFonts w:asciiTheme="minorHAnsi" w:hAnsiTheme="minorHAnsi" w:cstheme="minorBidi"/>
+          <w:color w:val="00B0F0"/>
+          <w:lang w:val="en-GB"/>
+        </w:rPr>
+      </w:pPr>
+      <w:r>
+        <w:rPr>
+          <w:rFonts w:asciiTheme="minorHAnsi" w:hAnsiTheme="minorHAnsi" w:cstheme="minorBidi"/>
+          <w:b/>
+          <w:bCs/>
+          <w:color w:val="00B0F0"/>
+          <w:lang w:val="en-GB"/>
+        </w:rPr>
+        <w:t>Transferable risks:</w:t>
+      </w:r>
+      <w:r>
+        <w:rPr>
+          <w:rFonts w:asciiTheme="minorHAnsi" w:hAnsiTheme="minorHAnsi" w:cstheme="minorBidi"/>
+          <w:color w:val="00B0F0"/>
+          <w:lang w:val="en-GB"/>
+        </w:rPr>
+        <w:t xml:space="preserve"> This means that we transfer the risk to someone else. For example, we might send part of the work to another company. Then it is the other company, which needs to assume the risk.  Once we have categorised all the risks, we need to decide exactly what needs to be done, if something should be done. We need to prepare ourselves as best we can so that any potential events have as little impact on the project as possible. We can, of course, have free fruit available at work and encourage everyone to exercise regularly. But someone </w:t>
+      </w:r>
+      <w:r>
+        <w:rPr>
+          <w:rFonts w:asciiTheme="minorHAnsi" w:hAnsiTheme="minorHAnsi" w:cstheme="minorBidi"/>
+          <w:color w:val="00B0F0"/>
+          <w:lang w:val="en-GB"/>
+        </w:rPr>
+        <w:lastRenderedPageBreak/>
+        <w:t xml:space="preserve">will get sick in any case and then it is great to know how we handle that. Who is going to take over the sick person's work? When is it necessary for someone to step in? Should the person step in be someone in the team or someone from outside the team? In the case of the latter, where should the person be brought in from? How much </w:t>
+      </w:r>
+      <w:r>
+        <w:rPr>
+          <w:rFonts w:asciiTheme="minorHAnsi" w:hAnsiTheme="minorHAnsi" w:cstheme="minorBidi"/>
+          <w:color w:val="00B0F0"/>
+          <w:lang w:val="en-GB"/>
+        </w:rPr>
+        <w:t>w</w:t>
+      </w:r>
+      <w:r>
+        <w:rPr>
+          <w:rFonts w:asciiTheme="minorHAnsi" w:hAnsiTheme="minorHAnsi" w:cstheme="minorBidi"/>
+          <w:color w:val="00B0F0"/>
+          <w:lang w:val="en-GB"/>
+        </w:rPr>
+        <w:t>ill this cost?</w:t>
+      </w:r>
+    </w:p>
+    <w:p>
+      <w:pPr>
+        <w:pStyle w:val="ParaBlock-XY"/>
+        <w:jc w:val="both"/>
+        <w:rPr>
+          <w:rFonts w:asciiTheme="minorHAnsi" w:hAnsiTheme="minorHAnsi" w:cstheme="minorBidi"/>
+          <w:i/>
+          <w:iCs/>
+          <w:color w:val="00B0F0"/>
+          <w:lang w:val="en-GB"/>
+        </w:rPr>
+      </w:pPr>
+      <w:r>
+        <w:rPr>
+          <w:rFonts w:asciiTheme="minorHAnsi" w:hAnsiTheme="minorHAnsi" w:cstheme="minorBidi"/>
+          <w:i/>
+          <w:iCs/>
+          <w:color w:val="00B0F0"/>
+          <w:lang w:val="en-GB"/>
+        </w:rPr>
+        <w:t xml:space="preserve">Identify (at least) 4 risks to your project.  If you have time, add more, since the more you </w:t>
+      </w:r>
+      <w:proofErr w:type="gramStart"/>
+      <w:r>
+        <w:rPr>
+          <w:rFonts w:asciiTheme="minorHAnsi" w:hAnsiTheme="minorHAnsi" w:cstheme="minorBidi"/>
+          <w:i/>
+          <w:iCs/>
+          <w:color w:val="00B0F0"/>
+          <w:lang w:val="en-GB"/>
+        </w:rPr>
+        <w:t>are able to</w:t>
+      </w:r>
+      <w:proofErr w:type="gramEnd"/>
+      <w:r>
+        <w:rPr>
+          <w:rFonts w:asciiTheme="minorHAnsi" w:hAnsiTheme="minorHAnsi" w:cstheme="minorBidi"/>
+          <w:i/>
+          <w:iCs/>
+          <w:color w:val="00B0F0"/>
+          <w:lang w:val="en-GB"/>
+        </w:rPr>
+        <w:t xml:space="preserve"> identify at the start, the better you can plan for things to go wrong (and they usually do).  For each risk, state which type of risk it is and how you will treat/handle the risk.</w:t>
+      </w:r>
+    </w:p>
+    <w:p>
+      <w:pPr>
         <w:rPr>
           <w:b/>
           <w:sz w:val="28"/>
@@ -8212,432 +8652,19 @@
           <w:lang w:val="en-GB"/>
         </w:rPr>
       </w:pPr>
+    </w:p>
+    <w:p>
+      <w:pPr>
+        <w:pStyle w:val="subtitle"/>
+      </w:pPr>
       <w:proofErr w:type="gramStart"/>
       <w:r>
-        <w:rPr>
-          <w:b/>
-          <w:sz w:val="28"/>
-          <w:szCs w:val="28"/>
-          <w:lang w:val="en-GB"/>
-        </w:rPr>
-        <w:t>1.6  Risk</w:t>
-      </w:r>
-      <w:proofErr w:type="gramEnd"/>
-      <w:r>
-        <w:rPr>
-          <w:b/>
-          <w:sz w:val="28"/>
-          <w:szCs w:val="28"/>
-          <w:lang w:val="en-GB"/>
-        </w:rPr>
-        <w:t xml:space="preserve"> Analysis</w:t>
-      </w:r>
-    </w:p>
-    <w:p>
-      <w:pPr>
-        <w:pStyle w:val="ParaBlock-XY"/>
-        <w:jc w:val="both"/>
-        <w:rPr>
-          <w:rFonts w:asciiTheme="minorHAnsi" w:hAnsiTheme="minorHAnsi" w:cstheme="minorBidi"/>
-          <w:color w:val="auto"/>
-          <w:lang w:val="en-GB"/>
-        </w:rPr>
-      </w:pPr>
-    </w:p>
-    <w:p>
-      <w:pPr>
-        <w:pStyle w:val="ParaBlock-XY"/>
-        <w:jc w:val="both"/>
-        <w:rPr>
-          <w:rFonts w:asciiTheme="minorHAnsi" w:hAnsiTheme="minorHAnsi" w:cstheme="minorBidi"/>
-          <w:i/>
-          <w:color w:val="00B0F0"/>
-          <w:lang w:val="en-GB"/>
-        </w:rPr>
-      </w:pPr>
-      <w:r>
-        <w:rPr>
-          <w:rFonts w:asciiTheme="minorHAnsi" w:hAnsiTheme="minorHAnsi" w:cstheme="minorBidi"/>
-          <w:color w:val="00B0F0"/>
-          <w:lang w:val="en-GB"/>
-        </w:rPr>
-        <w:t xml:space="preserve">A risk can be defined as an unexpected event or condition, which can impact negatively on the entire project. Some will argue that the event or condition can also affect the project in a positive way. </w:t>
-      </w:r>
-    </w:p>
-    <w:p>
-      <w:pPr>
-        <w:pStyle w:val="ParaBlock-XY"/>
-        <w:jc w:val="both"/>
-        <w:rPr>
-          <w:rFonts w:asciiTheme="minorHAnsi" w:hAnsiTheme="minorHAnsi" w:cstheme="minorBidi"/>
-          <w:i/>
-          <w:color w:val="00B0F0"/>
-          <w:lang w:val="en-GB"/>
-        </w:rPr>
-      </w:pPr>
-      <w:r>
-        <w:rPr>
-          <w:rFonts w:asciiTheme="minorHAnsi" w:hAnsiTheme="minorHAnsi" w:cstheme="minorBidi"/>
-          <w:color w:val="00B0F0"/>
-          <w:lang w:val="en-GB"/>
-        </w:rPr>
-        <w:t xml:space="preserve">There are many models, which are used to identify different risks. But we will not go into specific ones here. In general, we can say that to categorise risks can help in the process. You will quickly discover that you need to limit yourself regarding risks during a brainstorming activity. Otherwise, the list of events and conditions can become very long. You need to assess how likely it is that the </w:t>
-      </w:r>
-      <w:proofErr w:type="gramStart"/>
-      <w:r>
-        <w:rPr>
-          <w:rFonts w:asciiTheme="minorHAnsi" w:hAnsiTheme="minorHAnsi" w:cstheme="minorBidi"/>
-          <w:color w:val="00B0F0"/>
-          <w:lang w:val="en-GB"/>
-        </w:rPr>
-        <w:t>particular event</w:t>
-      </w:r>
-      <w:proofErr w:type="gramEnd"/>
-      <w:r>
-        <w:rPr>
-          <w:rFonts w:asciiTheme="minorHAnsi" w:hAnsiTheme="minorHAnsi" w:cstheme="minorBidi"/>
-          <w:color w:val="00B0F0"/>
-          <w:lang w:val="en-GB"/>
-        </w:rPr>
-        <w:t xml:space="preserve"> occurs. </w:t>
-      </w:r>
-      <w:r>
-        <w:rPr>
-          <w:rFonts w:asciiTheme="minorHAnsi" w:hAnsiTheme="minorHAnsi" w:cstheme="minorBidi"/>
-          <w:color w:val="00B0F0"/>
-          <w:lang w:val="en-GB"/>
-        </w:rPr>
-        <w:t xml:space="preserve">For instance:  </w:t>
-      </w:r>
-      <w:r>
-        <w:rPr>
-          <w:rFonts w:asciiTheme="minorHAnsi" w:hAnsiTheme="minorHAnsi" w:cstheme="minorBidi"/>
-          <w:i/>
-          <w:iCs/>
-          <w:color w:val="00B0F0"/>
-          <w:lang w:val="en-GB"/>
-        </w:rPr>
-        <w:t xml:space="preserve">The entire project could be ruined if a woman in labour runs across a road and a driver </w:t>
-      </w:r>
-      <w:proofErr w:type="gramStart"/>
-      <w:r>
-        <w:rPr>
-          <w:rFonts w:asciiTheme="minorHAnsi" w:hAnsiTheme="minorHAnsi" w:cstheme="minorBidi"/>
-          <w:i/>
-          <w:iCs/>
-          <w:color w:val="00B0F0"/>
-          <w:lang w:val="en-GB"/>
-        </w:rPr>
-        <w:t>has to</w:t>
-      </w:r>
-      <w:proofErr w:type="gramEnd"/>
-      <w:r>
-        <w:rPr>
-          <w:rFonts w:asciiTheme="minorHAnsi" w:hAnsiTheme="minorHAnsi" w:cstheme="minorBidi"/>
-          <w:i/>
-          <w:iCs/>
-          <w:color w:val="00B0F0"/>
-          <w:lang w:val="en-GB"/>
-        </w:rPr>
-        <w:t xml:space="preserve"> swerve to avoid her. The driver crashes into a bus and loses a wheel, which rolls across the road, pulls along a bag of dynamite, which was about to be used. The dynamite then explodes next to a lamppost, which shoots, like a rocket, through the window of the project teams office. The rocket hits the project leader in the head and the project leader, by mistake, deletes all the code, which has been written. The rocket continues through the office and finally lands on a shelf filled with super magnets, which then fall onto the server, which contains all the backups and removes them all.</w:t>
-      </w:r>
-      <w:r>
-        <w:rPr>
-          <w:rFonts w:asciiTheme="minorHAnsi" w:hAnsiTheme="minorHAnsi" w:cstheme="minorBidi"/>
-          <w:color w:val="00B0F0"/>
-          <w:lang w:val="en-GB"/>
-        </w:rPr>
-        <w:t xml:space="preserve"> But how likely is this? </w:t>
-      </w:r>
-    </w:p>
-    <w:p>
-      <w:pPr>
-        <w:pStyle w:val="ParaBlock-XY"/>
-        <w:jc w:val="both"/>
-        <w:rPr>
-          <w:rFonts w:asciiTheme="minorHAnsi" w:hAnsiTheme="minorHAnsi" w:cstheme="minorBidi"/>
-          <w:i/>
-          <w:color w:val="00B0F0"/>
-          <w:lang w:val="en-GB"/>
-        </w:rPr>
-      </w:pPr>
-      <w:r>
-        <w:rPr>
-          <w:rFonts w:asciiTheme="minorHAnsi" w:hAnsiTheme="minorHAnsi" w:cstheme="minorBidi"/>
-          <w:color w:val="00B0F0"/>
-          <w:lang w:val="en-GB"/>
-        </w:rPr>
-        <w:t xml:space="preserve">Once you have identified the risks, you need to decide how you will handle those risks. It is a good idea to divide the risks into four main categories: </w:t>
-      </w:r>
-    </w:p>
-    <w:p>
-      <w:pPr>
-        <w:pStyle w:val="ParaBlock-XY"/>
-        <w:jc w:val="both"/>
-        <w:rPr>
-          <w:rFonts w:asciiTheme="minorHAnsi" w:hAnsiTheme="minorHAnsi" w:cstheme="minorBidi"/>
-          <w:i/>
-          <w:color w:val="00B0F0"/>
-          <w:lang w:val="en-GB"/>
-        </w:rPr>
-      </w:pPr>
-      <w:r>
-        <w:rPr>
-          <w:rFonts w:asciiTheme="minorHAnsi" w:hAnsiTheme="minorHAnsi" w:cstheme="minorBidi"/>
-          <w:b/>
-          <w:bCs/>
-          <w:color w:val="00B0F0"/>
-          <w:lang w:val="en-GB"/>
-        </w:rPr>
-        <w:t>Acceptable risks:</w:t>
-      </w:r>
-      <w:r>
-        <w:rPr>
-          <w:rFonts w:asciiTheme="minorHAnsi" w:hAnsiTheme="minorHAnsi" w:cstheme="minorBidi"/>
-          <w:color w:val="00B0F0"/>
-          <w:lang w:val="en-GB"/>
-        </w:rPr>
-        <w:t xml:space="preserve">  </w:t>
-      </w:r>
-      <w:r>
-        <w:rPr>
-          <w:rFonts w:asciiTheme="minorHAnsi" w:hAnsiTheme="minorHAnsi" w:cstheme="minorBidi"/>
-          <w:color w:val="00B0F0"/>
-          <w:lang w:val="en-GB"/>
-        </w:rPr>
-        <w:t>We decide that the risk is very unlikely, or possibly, that the costs if that event happens, are lower than the expenses which are necessary to prevent the event from taking place.</w:t>
-      </w:r>
-    </w:p>
-    <w:p>
-      <w:pPr>
-        <w:pStyle w:val="ParaBlock-XY"/>
-        <w:jc w:val="both"/>
-        <w:rPr>
-          <w:rFonts w:asciiTheme="minorHAnsi" w:hAnsiTheme="minorHAnsi" w:cstheme="minorBidi"/>
-          <w:i/>
-          <w:color w:val="00B0F0"/>
-          <w:lang w:val="en-GB"/>
-        </w:rPr>
-      </w:pPr>
-      <w:r>
-        <w:rPr>
-          <w:rFonts w:asciiTheme="minorHAnsi" w:hAnsiTheme="minorHAnsi" w:cstheme="minorBidi"/>
-          <w:b/>
-          <w:bCs/>
-          <w:color w:val="00B0F0"/>
-          <w:lang w:val="en-GB"/>
-        </w:rPr>
-        <w:t>Avoidable risks:</w:t>
-      </w:r>
-      <w:r>
-        <w:rPr>
-          <w:rFonts w:asciiTheme="minorHAnsi" w:hAnsiTheme="minorHAnsi" w:cstheme="minorBidi"/>
-          <w:color w:val="00B0F0"/>
-          <w:lang w:val="en-GB"/>
-        </w:rPr>
-        <w:t xml:space="preserve"> </w:t>
-      </w:r>
-      <w:r>
-        <w:rPr>
-          <w:rFonts w:asciiTheme="minorHAnsi" w:hAnsiTheme="minorHAnsi" w:cstheme="minorBidi"/>
-          <w:color w:val="00B0F0"/>
-          <w:lang w:val="en-GB"/>
-        </w:rPr>
-        <w:t xml:space="preserve"> We </w:t>
-      </w:r>
-      <w:proofErr w:type="gramStart"/>
-      <w:r>
-        <w:rPr>
-          <w:rFonts w:asciiTheme="minorHAnsi" w:hAnsiTheme="minorHAnsi" w:cstheme="minorBidi"/>
-          <w:color w:val="00B0F0"/>
-          <w:lang w:val="en-GB"/>
-        </w:rPr>
-        <w:t>take action</w:t>
-      </w:r>
-      <w:proofErr w:type="gramEnd"/>
-      <w:r>
-        <w:rPr>
-          <w:rFonts w:asciiTheme="minorHAnsi" w:hAnsiTheme="minorHAnsi" w:cstheme="minorBidi"/>
-          <w:color w:val="00B0F0"/>
-          <w:lang w:val="en-GB"/>
-        </w:rPr>
-        <w:t xml:space="preserve"> which ensures that we prevent a certain event or condition. We might create backups of all the code and store it in two separate locations. Then we avoid the risk of losing anything,</w:t>
-      </w:r>
-    </w:p>
-    <w:p>
-      <w:pPr>
-        <w:pStyle w:val="ParaBlock-XY"/>
-        <w:jc w:val="both"/>
-        <w:rPr>
-          <w:rFonts w:asciiTheme="minorHAnsi" w:hAnsiTheme="minorHAnsi" w:cstheme="minorBidi"/>
-          <w:i/>
-          <w:color w:val="00B0F0"/>
-          <w:lang w:val="en-GB"/>
-        </w:rPr>
-      </w:pPr>
-      <w:r>
-        <w:rPr>
-          <w:rFonts w:asciiTheme="minorHAnsi" w:hAnsiTheme="minorHAnsi" w:cstheme="minorBidi"/>
-          <w:b/>
-          <w:bCs/>
-          <w:color w:val="00B0F0"/>
-          <w:lang w:val="en-GB"/>
-        </w:rPr>
-        <w:t>Minimizable risks:</w:t>
-      </w:r>
-      <w:r>
-        <w:rPr>
-          <w:rFonts w:asciiTheme="minorHAnsi" w:hAnsiTheme="minorHAnsi" w:cstheme="minorBidi"/>
-          <w:color w:val="00B0F0"/>
-          <w:lang w:val="en-GB"/>
-        </w:rPr>
-        <w:t xml:space="preserve"> We take steps to ensure that the likelihood of something happening is less. We can create a bonus structure to make sure that people do not leave.</w:t>
-      </w:r>
-    </w:p>
-    <w:p>
-      <w:pPr>
-        <w:pStyle w:val="ParaBlock-XY"/>
-        <w:jc w:val="both"/>
-        <w:rPr>
-          <w:rFonts w:asciiTheme="minorHAnsi" w:hAnsiTheme="minorHAnsi" w:cstheme="minorBidi"/>
-          <w:color w:val="00B0F0"/>
-          <w:lang w:val="en-GB"/>
-        </w:rPr>
-      </w:pPr>
-      <w:r>
-        <w:rPr>
-          <w:rFonts w:asciiTheme="minorHAnsi" w:hAnsiTheme="minorHAnsi" w:cstheme="minorBidi"/>
-          <w:b/>
-          <w:bCs/>
-          <w:color w:val="00B0F0"/>
-          <w:lang w:val="en-GB"/>
-        </w:rPr>
-        <w:t>Transferable risks:</w:t>
-      </w:r>
-      <w:r>
-        <w:rPr>
-          <w:rFonts w:asciiTheme="minorHAnsi" w:hAnsiTheme="minorHAnsi" w:cstheme="minorBidi"/>
-          <w:color w:val="00B0F0"/>
-          <w:lang w:val="en-GB"/>
-        </w:rPr>
-        <w:t xml:space="preserve"> This means that we transfer the risk to someone else. For example, we might send part of the work to another company. Then it is the other company, which needs to assume the risk.  Once we have categorised all the risks, we need to decide exactly what needs to be done, if something should be done. We need to prepare ourselves as best we can so that any potential events have as little impact on the project as possible. We can, of course, have free fruit available at work and encourage everyone to exercise regularly. But someone </w:t>
-      </w:r>
-      <w:r>
-        <w:rPr>
-          <w:rFonts w:asciiTheme="minorHAnsi" w:hAnsiTheme="minorHAnsi" w:cstheme="minorBidi"/>
-          <w:color w:val="00B0F0"/>
-          <w:lang w:val="en-GB"/>
-        </w:rPr>
-        <w:lastRenderedPageBreak/>
-        <w:t xml:space="preserve">will get sick in any case and then it is great to know how we handle that. Who is going to take over the sick person's work? When is it necessary for someone to step in? Should the person step in be someone in the team or someone from outside the team? In the case of the latter, where should the person be brought in from? How much </w:t>
-      </w:r>
-      <w:r>
-        <w:rPr>
-          <w:rFonts w:asciiTheme="minorHAnsi" w:hAnsiTheme="minorHAnsi" w:cstheme="minorBidi"/>
-          <w:color w:val="00B0F0"/>
-          <w:lang w:val="en-GB"/>
-        </w:rPr>
-        <w:t>w</w:t>
-      </w:r>
-      <w:r>
-        <w:rPr>
-          <w:rFonts w:asciiTheme="minorHAnsi" w:hAnsiTheme="minorHAnsi" w:cstheme="minorBidi"/>
-          <w:color w:val="00B0F0"/>
-          <w:lang w:val="en-GB"/>
-        </w:rPr>
-        <w:t>ill this cost?</w:t>
-      </w:r>
-    </w:p>
-    <w:p>
-      <w:pPr>
-        <w:pStyle w:val="ParaBlock-XY"/>
-        <w:jc w:val="both"/>
-        <w:rPr>
-          <w:rFonts w:asciiTheme="minorHAnsi" w:hAnsiTheme="minorHAnsi" w:cstheme="minorBidi"/>
-          <w:i/>
-          <w:iCs/>
-          <w:color w:val="00B0F0"/>
-          <w:lang w:val="en-GB"/>
-        </w:rPr>
-      </w:pPr>
-      <w:r>
-        <w:rPr>
-          <w:rFonts w:asciiTheme="minorHAnsi" w:hAnsiTheme="minorHAnsi" w:cstheme="minorBidi"/>
-          <w:i/>
-          <w:iCs/>
-          <w:color w:val="00B0F0"/>
-          <w:lang w:val="en-GB"/>
-        </w:rPr>
-        <w:t xml:space="preserve">Identify (at least) 4 risks to your project.  If you have time, add more, since the more you </w:t>
-      </w:r>
-      <w:proofErr w:type="gramStart"/>
-      <w:r>
-        <w:rPr>
-          <w:rFonts w:asciiTheme="minorHAnsi" w:hAnsiTheme="minorHAnsi" w:cstheme="minorBidi"/>
-          <w:i/>
-          <w:iCs/>
-          <w:color w:val="00B0F0"/>
-          <w:lang w:val="en-GB"/>
-        </w:rPr>
-        <w:t>are able to</w:t>
-      </w:r>
-      <w:proofErr w:type="gramEnd"/>
-      <w:r>
-        <w:rPr>
-          <w:rFonts w:asciiTheme="minorHAnsi" w:hAnsiTheme="minorHAnsi" w:cstheme="minorBidi"/>
-          <w:i/>
-          <w:iCs/>
-          <w:color w:val="00B0F0"/>
-          <w:lang w:val="en-GB"/>
-        </w:rPr>
-        <w:t xml:space="preserve"> identify at the start, the better you can plan for things to go wrong (and they usually do).  For each risk, state which type of risk it is and how you will treat/handle the risk.</w:t>
-      </w:r>
-    </w:p>
-    <w:p>
-      <w:pPr>
-        <w:rPr>
-          <w:b/>
-          <w:sz w:val="28"/>
-          <w:szCs w:val="28"/>
-          <w:lang w:val="en-GB"/>
-        </w:rPr>
-      </w:pPr>
-    </w:p>
-    <w:p>
-      <w:pPr>
-        <w:rPr>
-          <w:b/>
-          <w:sz w:val="28"/>
-          <w:szCs w:val="28"/>
-          <w:lang w:val="en-GB"/>
-        </w:rPr>
-      </w:pPr>
-      <w:proofErr w:type="gramStart"/>
-      <w:r>
-        <w:rPr>
-          <w:b/>
-          <w:sz w:val="28"/>
-          <w:szCs w:val="28"/>
-          <w:lang w:val="en-GB"/>
-        </w:rPr>
         <w:t>1.</w:t>
       </w:r>
       <w:r>
-        <w:rPr>
-          <w:b/>
-          <w:sz w:val="28"/>
-          <w:szCs w:val="28"/>
-          <w:lang w:val="en-GB"/>
-        </w:rPr>
         <w:t>7</w:t>
       </w:r>
       <w:r>
-        <w:rPr>
-          <w:b/>
-          <w:sz w:val="28"/>
-          <w:szCs w:val="28"/>
-          <w:lang w:val="en-GB"/>
-        </w:rPr>
         <w:t xml:space="preserve">  References</w:t>
       </w:r>
       <w:proofErr w:type="gramEnd"/>
@@ -11555,9 +11582,31 @@
     <w:name w:val="Normal"/>
     <w:qFormat/>
   </w:style>
+  <w:style w:type="paragraph" w:styleId="Heading1">
+    <w:name w:val="heading 1"/>
+    <w:basedOn w:val="Normal"/>
+    <w:next w:val="Normal"/>
+    <w:link w:val="Heading1Char"/>
+    <w:uiPriority w:val="9"/>
+    <w:qFormat/>
+    <w:rsid w:val="0097132B"/>
+    <w:pPr>
+      <w:keepNext/>
+      <w:keepLines/>
+      <w:spacing w:before="240"/>
+      <w:outlineLvl w:val="0"/>
+    </w:pPr>
+    <w:rPr>
+      <w:rFonts w:asciiTheme="majorHAnsi" w:eastAsiaTheme="majorEastAsia" w:hAnsiTheme="majorHAnsi" w:cstheme="majorBidi"/>
+      <w:color w:val="2F5496" w:themeColor="accent1" w:themeShade="BF"/>
+      <w:sz w:val="32"/>
+      <w:szCs w:val="32"/>
+    </w:rPr>
+  </w:style>
   <w:style w:type="character" w:default="1" w:styleId="DefaultParagraphFont">
     <w:name w:val="Default Paragraph Font"/>
     <w:uiPriority w:val="1"/>
+    <w:semiHidden/>
     <w:unhideWhenUsed/>
   </w:style>
   <w:style w:type="table" w:default="1" w:styleId="TableNormal">
@@ -11827,6 +11876,149 @@
     <w:rPr>
       <w:color w:val="954F72" w:themeColor="followedHyperlink"/>
       <w:u w:val="single"/>
+    </w:rPr>
+  </w:style>
+  <w:style w:type="paragraph" w:styleId="Title">
+    <w:name w:val="Title"/>
+    <w:basedOn w:val="Normal"/>
+    <w:next w:val="Normal"/>
+    <w:link w:val="TitleChar"/>
+    <w:uiPriority w:val="10"/>
+    <w:qFormat/>
+    <w:rsid w:val="0097132B"/>
+    <w:pPr>
+      <w:contextualSpacing/>
+    </w:pPr>
+    <w:rPr>
+      <w:rFonts w:asciiTheme="majorHAnsi" w:eastAsiaTheme="majorEastAsia" w:hAnsiTheme="majorHAnsi" w:cstheme="majorBidi"/>
+      <w:spacing w:val="-10"/>
+      <w:kern w:val="28"/>
+      <w:sz w:val="56"/>
+      <w:szCs w:val="56"/>
+    </w:rPr>
+  </w:style>
+  <w:style w:type="character" w:customStyle="1" w:styleId="TitleChar">
+    <w:name w:val="Title Char"/>
+    <w:basedOn w:val="DefaultParagraphFont"/>
+    <w:link w:val="Title"/>
+    <w:uiPriority w:val="10"/>
+    <w:rsid w:val="0097132B"/>
+    <w:rPr>
+      <w:rFonts w:asciiTheme="majorHAnsi" w:eastAsiaTheme="majorEastAsia" w:hAnsiTheme="majorHAnsi" w:cstheme="majorBidi"/>
+      <w:spacing w:val="-10"/>
+      <w:kern w:val="28"/>
+      <w:sz w:val="56"/>
+      <w:szCs w:val="56"/>
+    </w:rPr>
+  </w:style>
+  <w:style w:type="paragraph" w:customStyle="1" w:styleId="subtitle">
+    <w:name w:val="sub title"/>
+    <w:basedOn w:val="Title"/>
+    <w:link w:val="subtitleChar"/>
+    <w:qFormat/>
+    <w:rsid w:val="0097132B"/>
+    <w:rPr>
+      <w:sz w:val="32"/>
+      <w:lang w:val="en-GB"/>
+    </w:rPr>
+  </w:style>
+  <w:style w:type="character" w:customStyle="1" w:styleId="subtitleChar">
+    <w:name w:val="sub title Char"/>
+    <w:basedOn w:val="TitleChar"/>
+    <w:link w:val="subtitle"/>
+    <w:rsid w:val="0097132B"/>
+    <w:rPr>
+      <w:rFonts w:asciiTheme="majorHAnsi" w:eastAsiaTheme="majorEastAsia" w:hAnsiTheme="majorHAnsi" w:cstheme="majorBidi"/>
+      <w:spacing w:val="-10"/>
+      <w:kern w:val="28"/>
+      <w:sz w:val="32"/>
+      <w:szCs w:val="56"/>
+      <w:lang w:val="en-GB"/>
+    </w:rPr>
+  </w:style>
+  <w:style w:type="character" w:customStyle="1" w:styleId="Heading1Char">
+    <w:name w:val="Heading 1 Char"/>
+    <w:basedOn w:val="DefaultParagraphFont"/>
+    <w:link w:val="Heading1"/>
+    <w:uiPriority w:val="9"/>
+    <w:rsid w:val="0097132B"/>
+    <w:rPr>
+      <w:rFonts w:asciiTheme="majorHAnsi" w:eastAsiaTheme="majorEastAsia" w:hAnsiTheme="majorHAnsi" w:cstheme="majorBidi"/>
+      <w:color w:val="2F5496" w:themeColor="accent1" w:themeShade="BF"/>
+      <w:sz w:val="32"/>
+      <w:szCs w:val="32"/>
+    </w:rPr>
+  </w:style>
+  <w:style w:type="paragraph" w:styleId="TOCHeading">
+    <w:name w:val="TOC Heading"/>
+    <w:basedOn w:val="Heading1"/>
+    <w:next w:val="Normal"/>
+    <w:uiPriority w:val="39"/>
+    <w:unhideWhenUsed/>
+    <w:qFormat/>
+    <w:rsid w:val="0097132B"/>
+    <w:pPr>
+      <w:spacing w:line="259" w:lineRule="auto"/>
+      <w:outlineLvl w:val="9"/>
+    </w:pPr>
+    <w:rPr>
+      <w:lang w:val="en-US"/>
+    </w:rPr>
+  </w:style>
+  <w:style w:type="paragraph" w:styleId="TOC2">
+    <w:name w:val="toc 2"/>
+    <w:basedOn w:val="Normal"/>
+    <w:next w:val="Normal"/>
+    <w:autoRedefine/>
+    <w:uiPriority w:val="39"/>
+    <w:unhideWhenUsed/>
+    <w:rsid w:val="0097132B"/>
+    <w:pPr>
+      <w:spacing w:after="100" w:line="259" w:lineRule="auto"/>
+      <w:ind w:left="220"/>
+    </w:pPr>
+    <w:rPr>
+      <w:rFonts w:eastAsiaTheme="minorEastAsia" w:cs="Times New Roman"/>
+      <w:sz w:val="22"/>
+      <w:szCs w:val="22"/>
+      <w:lang w:val="en-US"/>
+    </w:rPr>
+  </w:style>
+  <w:style w:type="paragraph" w:styleId="TOC1">
+    <w:name w:val="toc 1"/>
+    <w:basedOn w:val="Normal"/>
+    <w:next w:val="Normal"/>
+    <w:autoRedefine/>
+    <w:uiPriority w:val="39"/>
+    <w:unhideWhenUsed/>
+    <w:rsid w:val="0097132B"/>
+    <w:pPr>
+      <w:spacing w:after="100" w:line="259" w:lineRule="auto"/>
+    </w:pPr>
+    <w:rPr>
+      <w:rFonts w:eastAsiaTheme="minorEastAsia" w:cs="Times New Roman"/>
+      <w:sz w:val="22"/>
+      <w:szCs w:val="22"/>
+      <w:lang w:val="en-US"/>
+    </w:rPr>
+  </w:style>
+  <w:style w:type="paragraph" w:styleId="TOC3">
+    <w:name w:val="toc 3"/>
+    <w:basedOn w:val="Normal"/>
+    <w:next w:val="Normal"/>
+    <w:autoRedefine/>
+    <w:uiPriority w:val="39"/>
+    <w:unhideWhenUsed/>
+    <w:rsid w:val="0097132B"/>
+    <w:pPr>
+      <w:spacing w:after="100" w:line="259" w:lineRule="auto"/>
+      <w:ind w:left="440"/>
+    </w:pPr>
+    <w:rPr>
+      <w:rFonts w:eastAsiaTheme="minorEastAsia" w:cs="Times New Roman"/>
+      <w:sz w:val="22"/>
+      <w:szCs w:val="22"/>
+      <w:lang w:val="en-US"/>
     </w:rPr>
   </w:style>
 </w:styles>

--- a/Documentation/The Ripple Effect - BUSINESS CASE.docx
+++ b/Documentation/The Ripple Effect - BUSINESS CASE.docx
@@ -1,6 +1,6 @@
 
 <file path=word/document.xml><?xml version="1.0" encoding="utf-8"?>
-<w:document xmlns:wpc="http://schemas.microsoft.com/office/word/2010/wordprocessingCanvas" xmlns:cx="http://schemas.microsoft.com/office/drawing/2014/chartex" xmlns:cx1="http://schemas.microsoft.com/office/drawing/2015/9/8/chartex" xmlns:cx2="http://schemas.microsoft.com/office/drawing/2015/10/21/chartex" xmlns:cx3="http://schemas.microsoft.com/office/drawing/2016/5/9/chartex" xmlns:cx4="http://schemas.microsoft.com/office/drawing/2016/5/10/chartex" xmlns:cx5="http://schemas.microsoft.com/office/drawing/2016/5/11/chartex" xmlns:cx6="http://schemas.microsoft.com/office/drawing/2016/5/12/chartex" xmlns:cx7="http://schemas.microsoft.com/office/drawing/2016/5/13/chartex" xmlns:cx8="http://schemas.microsoft.com/office/drawing/2016/5/14/chartex" xmlns:mc="http://schemas.openxmlformats.org/markup-compatibility/2006" xmlns:aink="http://schemas.microsoft.com/office/drawing/2016/ink" xmlns:am3d="http://schemas.microsoft.com/office/drawing/2017/model3d" xmlns:o="urn:schemas-microsoft-com:office:office" xmlns:oel="http://schemas.microsoft.com/office/2019/extlst" xmlns:r="http://schemas.openxmlformats.org/officeDocument/2006/relationships" xmlns:m="http://schemas.openxmlformats.org/officeDocument/2006/math" xmlns:v="urn:schemas-microsoft-com:vml" xmlns:wp14="http://schemas.microsoft.com/office/word/2010/wordprocessingDrawing" xmlns:wp="http://schemas.openxmlformats.org/drawingml/2006/wordprocessingDrawing" xmlns:w10="urn:schemas-microsoft-com:office:word" xmlns:w="http://schemas.openxmlformats.org/wordprocessingml/2006/main" xmlns:w14="http://schemas.microsoft.com/office/word/2010/wordml" xmlns:w15="http://schemas.microsoft.com/office/word/2012/wordml" xmlns:w16cex="http://schemas.microsoft.com/office/word/2018/wordml/cex" xmlns:w16cid="http://schemas.microsoft.com/office/word/2016/wordml/cid" xmlns:w16="http://schemas.microsoft.com/office/word/2018/wordml" xmlns:w16du="http://schemas.microsoft.com/office/word/2023/wordml/word16du" xmlns:w16sdtdh="http://schemas.microsoft.com/office/word/2020/wordml/sdtdatahash" xmlns:w16sdtfl="http://schemas.microsoft.com/office/word/2024/wordml/sdtformatlock" xmlns:w16se="http://schemas.microsoft.com/office/word/2015/wordml/symex" xmlns:wpg="http://schemas.microsoft.com/office/word/2010/wordprocessingGroup" xmlns:wpi="http://schemas.microsoft.com/office/word/2010/wordprocessingInk" xmlns:wne="http://schemas.microsoft.com/office/word/2006/wordml" xmlns:wps="http://schemas.microsoft.com/office/word/2010/wordprocessingShape" mc:Ignorable="w14 w15 w16se w16cid w16 w16cex w16sdtdh w16sdtfl w16du wp14">
+<w:document xmlns:wpc="http://schemas.microsoft.com/office/word/2010/wordprocessingCanvas" xmlns:cx="http://schemas.microsoft.com/office/drawing/2014/chartex" xmlns:cx1="http://schemas.microsoft.com/office/drawing/2015/9/8/chartex" xmlns:cx2="http://schemas.microsoft.com/office/drawing/2015/10/21/chartex" xmlns:cx3="http://schemas.microsoft.com/office/drawing/2016/5/9/chartex" xmlns:cx4="http://schemas.microsoft.com/office/drawing/2016/5/10/chartex" xmlns:cx5="http://schemas.microsoft.com/office/drawing/2016/5/11/chartex" xmlns:cx6="http://schemas.microsoft.com/office/drawing/2016/5/12/chartex" xmlns:cx7="http://schemas.microsoft.com/office/drawing/2016/5/13/chartex" xmlns:cx8="http://schemas.microsoft.com/office/drawing/2016/5/14/chartex" xmlns:mc="http://schemas.openxmlformats.org/markup-compatibility/2006" xmlns:aink="http://schemas.microsoft.com/office/drawing/2016/ink" xmlns:am3d="http://schemas.microsoft.com/office/drawing/2017/model3d" xmlns:o="urn:schemas-microsoft-com:office:office" xmlns:r="http://schemas.openxmlformats.org/officeDocument/2006/relationships" xmlns:m="http://schemas.openxmlformats.org/officeDocument/2006/math" xmlns:v="urn:schemas-microsoft-com:vml" xmlns:wp14="http://schemas.microsoft.com/office/word/2010/wordprocessingDrawing" xmlns:wp="http://schemas.openxmlformats.org/drawingml/2006/wordprocessingDrawing" xmlns:w10="urn:schemas-microsoft-com:office:word" xmlns:w="http://schemas.openxmlformats.org/wordprocessingml/2006/main" xmlns:w14="http://schemas.microsoft.com/office/word/2010/wordml" xmlns:w15="http://schemas.microsoft.com/office/word/2012/wordml" xmlns:w16cid="http://schemas.microsoft.com/office/word/2016/wordml/cid" xmlns:w16se="http://schemas.microsoft.com/office/word/2015/wordml/symex" xmlns:wpg="http://schemas.microsoft.com/office/word/2010/wordprocessingGroup" xmlns:wpi="http://schemas.microsoft.com/office/word/2010/wordprocessingInk" xmlns:wne="http://schemas.microsoft.com/office/word/2006/wordml" xmlns:wps="http://schemas.microsoft.com/office/word/2010/wordprocessingShape" mc:Ignorable="w14 w15 w16se w16cid wp14">
   <w:body>
     <w:p>
       <w:pPr>
@@ -208,6 +208,190 @@
           <w:lang w:val="en-GB"/>
         </w:rPr>
         <w:t>The introduction starts with describing the purpose of this document and what it will cover.</w:t>
+      </w:r>
+    </w:p>
+    <w:p>
+      <w:pPr>
+        <w:rPr>
+          <w:lang w:val="en-GB"/>
+        </w:rPr>
+      </w:pPr>
+      <w:r>
+        <w:rPr>
+          <w:lang w:val="en-GB"/>
+        </w:rPr>
+        <w:t xml:space="preserve">This document serves as a comprehensive business case for our proposed project, </w:t>
+      </w:r>
+      <w:r>
+        <w:rPr>
+          <w:i/>
+          <w:lang w:val="en-GB"/>
+        </w:rPr>
+        <w:t>Splash Screen</w:t>
+      </w:r>
+      <w:r>
+        <w:rPr>
+          <w:lang w:val="en-GB"/>
+        </w:rPr>
+        <w:t xml:space="preserve">, a localized mobile application created to simplify swimming pool maintenance in South Africa. </w:t>
+      </w:r>
+      <w:r>
+        <w:rPr>
+          <w:lang w:val="en-GB"/>
+        </w:rPr>
+        <w:t xml:space="preserve">As we structured this document, we kept the principles of the Software Development Life Cycle in mind. </w:t>
+      </w:r>
+      <w:r>
+        <w:rPr>
+          <w:lang w:val="en-GB"/>
+        </w:rPr>
+        <w:t>As a result,</w:t>
+      </w:r>
+      <w:r>
+        <w:rPr>
+          <w:lang w:val="en-GB"/>
+        </w:rPr>
+        <w:t xml:space="preserve"> </w:t>
+      </w:r>
+      <w:r>
+        <w:rPr>
+          <w:lang w:val="en-GB"/>
+        </w:rPr>
+        <w:t>this</w:t>
+      </w:r>
+      <w:r>
+        <w:rPr>
+          <w:lang w:val="en-GB"/>
+        </w:rPr>
+        <w:t xml:space="preserve"> business case </w:t>
+      </w:r>
+      <w:r>
+        <w:rPr>
+          <w:lang w:val="en-GB"/>
+        </w:rPr>
+        <w:t xml:space="preserve">is </w:t>
+      </w:r>
+      <w:r>
+        <w:rPr>
+          <w:lang w:val="en-GB"/>
+        </w:rPr>
+        <w:t xml:space="preserve">segmented into three key </w:t>
+      </w:r>
+      <w:r>
+        <w:rPr>
+          <w:lang w:val="en-GB"/>
+        </w:rPr>
+        <w:t xml:space="preserve">primary </w:t>
+      </w:r>
+      <w:r>
+        <w:rPr>
+          <w:lang w:val="en-GB"/>
+        </w:rPr>
+        <w:t xml:space="preserve">sections: a detailed look at the problem, a concrete analysis of our solution, and a strategic plan for </w:t>
+      </w:r>
+      <w:r>
+        <w:rPr>
+          <w:lang w:val="en-GB"/>
+        </w:rPr>
+        <w:t>the</w:t>
+      </w:r>
+      <w:r>
+        <w:rPr>
+          <w:lang w:val="en-GB"/>
+        </w:rPr>
+        <w:t xml:space="preserve"> execution.</w:t>
+      </w:r>
+    </w:p>
+    <w:p>
+      <w:pPr>
+        <w:rPr>
+          <w:lang w:val="en-GB"/>
+        </w:rPr>
+      </w:pPr>
+    </w:p>
+    <w:p>
+      <w:pPr>
+        <w:rPr>
+          <w:color w:val="00B0F0"/>
+          <w:sz w:val="23"/>
+          <w:szCs w:val="23"/>
+          <w:lang w:val="en-GB"/>
+        </w:rPr>
+      </w:pPr>
+      <w:r>
+        <w:rPr>
+          <w:lang w:val="en-GB"/>
+        </w:rPr>
+        <w:t>Through</w:t>
+      </w:r>
+      <w:r>
+        <w:rPr>
+          <w:lang w:val="en-GB"/>
+        </w:rPr>
+        <w:t xml:space="preserve"> providing verified references, a thorough risk analysis, and a systematic project roadmap, we, </w:t>
+      </w:r>
+      <w:r>
+        <w:rPr>
+          <w:b/>
+          <w:i/>
+          <w:lang w:val="en-GB"/>
+        </w:rPr>
+        <w:t>The Ripple Effect</w:t>
+      </w:r>
+      <w:r>
+        <w:rPr>
+          <w:lang w:val="en-GB"/>
+        </w:rPr>
+        <w:t xml:space="preserve">, aim to give all </w:t>
+      </w:r>
+      <w:r>
+        <w:rPr>
+          <w:lang w:val="en-GB"/>
+        </w:rPr>
+        <w:t xml:space="preserve">our </w:t>
+      </w:r>
+      <w:r>
+        <w:rPr>
+          <w:lang w:val="en-GB"/>
+        </w:rPr>
+        <w:t xml:space="preserve">stakeholders the information needed to support the development and implementation of </w:t>
+      </w:r>
+      <w:r>
+        <w:rPr>
+          <w:i/>
+          <w:lang w:val="en-GB"/>
+        </w:rPr>
+        <w:t>SplashScreen</w:t>
+      </w:r>
+      <w:r>
+        <w:rPr>
+          <w:lang w:val="en-GB"/>
+        </w:rPr>
+        <w:t xml:space="preserve">. This </w:t>
+      </w:r>
+      <w:r>
+        <w:rPr>
+          <w:lang w:val="en-GB"/>
+        </w:rPr>
+        <w:t>is</w:t>
+      </w:r>
+      <w:r>
+        <w:rPr>
+          <w:lang w:val="en-GB"/>
+        </w:rPr>
+        <w:t xml:space="preserve"> </w:t>
+      </w:r>
+      <w:r>
+        <w:rPr>
+          <w:lang w:val="en-GB"/>
+        </w:rPr>
+        <w:t>our</w:t>
+      </w:r>
+      <w:r>
+        <w:rPr>
+          <w:lang w:val="en-GB"/>
+        </w:rPr>
+        <w:t xml:space="preserve"> foundational blueprint, justifying the project's viability and demonstrating a clear path forward.</w:t>
       </w:r>
     </w:p>
     <w:p>
@@ -379,7 +563,15 @@
         <w:rPr>
           <w:lang w:val="en-GB"/>
         </w:rPr>
-        <w:t xml:space="preserve"> is quite popular due to the co</w:t>
+        <w:t xml:space="preserve"> is quite popular due to t</w:t>
+      </w:r>
+      <w:bookmarkStart w:id="0" w:name="_GoBack"/>
+      <w:bookmarkEnd w:id="0"/>
+      <w:r>
+        <w:rPr>
+          <w:lang w:val="en-GB"/>
+        </w:rPr>
+        <w:t>he co</w:t>
       </w:r>
       <w:r>
         <w:rPr>
@@ -415,7 +607,19 @@
         <w:rPr>
           <w:lang w:val="en-GB"/>
         </w:rPr>
-        <w:t>enge for both private homeowners and commercial facilities such as gums, hotels</w:t>
+        <w:t xml:space="preserve">enge for both private homeowners and commercial facilities such </w:t>
+      </w:r>
+      <w:r>
+        <w:rPr>
+          <w:lang w:val="en-GB"/>
+        </w:rPr>
+        <w:t>as</w:t>
+      </w:r>
+      <w:r>
+        <w:rPr>
+          <w:lang w:val="en-GB"/>
+        </w:rPr>
+        <w:t xml:space="preserve"> hotels</w:t>
       </w:r>
       <w:r>
         <w:rPr>
@@ -640,6 +844,7 @@
           <w:color w:val="00B0F0"/>
           <w:lang w:val="en-GB"/>
         </w:rPr>
+        <w:lastRenderedPageBreak/>
         <w:t xml:space="preserve">In this section you should list </w:t>
       </w:r>
       <w:r>
@@ -772,11 +977,7 @@
         <w:t xml:space="preserve"> is designed to be a meaningful intervention in the lives of South African pool owners and the dedicated professionals who serve them. </w:t>
       </w:r>
       <w:r>
-        <w:t xml:space="preserve">The primary goal of </w:t>
-      </w:r>
-      <w:r>
-        <w:lastRenderedPageBreak/>
-        <w:t>managing pools more effectively can be dissected into multiple, specific sub-problems.</w:t>
+        <w:t>The primary goal of managing pools more effectively can be dissected into multiple, specific sub-problems.</w:t>
       </w:r>
       <w:r>
         <w:t xml:space="preserve"> </w:t>
@@ -1522,365 +1723,336 @@
           <w:color w:val="00B0F0"/>
           <w:lang w:val="en-GB"/>
         </w:rPr>
-        <w:t xml:space="preserve">This is the literature review section of the document.  </w:t>
+        <w:t>This is the literature review section of the document.  In order for reader to better understand the problem, this section must provide an overview of the problem area using existing sources, e.g. web references, conference papers, white papers, patents or journal articles.  You are required to use proper APA referencing.  The idea with this section is that if a reader has no knowledge of the real-world problem area; this section should provide them enough background to understand the issue, e.g. an overview of the process that healthcare workers use when visiting patients in remote areas.</w:t>
+      </w:r>
+    </w:p>
+    <w:p>
+      <w:pPr>
+        <w:jc w:val="both"/>
+        <w:rPr>
+          <w:lang w:val="en-GB"/>
+        </w:rPr>
+      </w:pPr>
+    </w:p>
+    <w:p>
+      <w:pPr>
+        <w:spacing w:after="200" w:line="276" w:lineRule="auto"/>
+      </w:pPr>
+      <w:r>
+        <w:t xml:space="preserve">South Africa is a water-scarce country. National and international climate datasets describe South Africa as semi-dry with an average annual rainfall of roughly 464 mm, almost half the global average, a structural constraint that heightens drought risk and pressures domestic water use </w:t>
+      </w:r>
+      <w:r>
+        <w:rPr>
+          <w:i/>
+          <w:iCs/>
+        </w:rPr>
+        <w:t>(South African Government, n.d.; World Bank, n.d.)</w:t>
+      </w:r>
+      <w:r>
+        <w:t xml:space="preserve">. Research in Cape Town reveals that household water use is highly unequal, with the wealthiest +/-14% of residents consuming over half of the municipal water, much of it for non-essential purposes such as filling pools and irrigating gardens </w:t>
+      </w:r>
+      <w:r>
+        <w:t xml:space="preserve">(Savelli, 2023, as reported by </w:t>
+      </w:r>
+      <w:r>
+        <w:rPr>
+          <w:i/>
+          <w:iCs/>
+        </w:rPr>
+        <w:t>The Washington Post</w:t>
+      </w:r>
+      <w:r>
+        <w:t xml:space="preserve"> and </w:t>
+      </w:r>
+      <w:r>
+        <w:rPr>
+          <w:i/>
+          <w:iCs/>
+        </w:rPr>
+        <w:t>The Guardian</w:t>
+      </w:r>
+      <w:r>
+        <w:t>)</w:t>
+      </w:r>
+      <w:r>
+        <w:rPr>
+          <w:i/>
+          <w:iCs/>
+        </w:rPr>
+        <w:t>.</w:t>
+      </w:r>
+      <w:r>
+        <w:t xml:space="preserve"> </w:t>
+      </w:r>
+    </w:p>
+    <w:p>
+      <w:pPr>
+        <w:spacing w:after="200" w:line="276" w:lineRule="auto"/>
+      </w:pPr>
+      <w:r>
+        <w:t xml:space="preserve">Private swimming pools use a lot of water in South African suburbs. There are an estimated 800,000 private pools in the country, which is high compared to other places. This figure comes from marketing sources but matches older engineering estimates of about 700,000 pool pumps in use in 2010. </w:t>
+      </w:r>
+      <w:r>
+        <w:rPr>
+          <w:i/>
+          <w:iCs/>
+        </w:rPr>
+        <w:t>(</w:t>
+      </w:r>
+      <w:proofErr w:type="spellStart"/>
+      <w:r>
+        <w:rPr>
+          <w:i/>
+          <w:iCs/>
+        </w:rPr>
+        <w:t>Econsultancy</w:t>
+      </w:r>
+      <w:proofErr w:type="spellEnd"/>
+      <w:r>
+        <w:rPr>
+          <w:i/>
+          <w:iCs/>
+        </w:rPr>
+        <w:t>, 2022; Wuppertal Institute, 2015</w:t>
+      </w:r>
+      <w:r>
+        <w:rPr>
+          <w:i/>
+          <w:iCs/>
+        </w:rPr>
+        <w:t>)</w:t>
+      </w:r>
+      <w:r>
+        <w:t xml:space="preserve"> Studies in Cape Town confirm that homes with pools use more water, based on research across thousands of households</w:t>
+      </w:r>
+      <w:r>
+        <w:rPr>
+          <w:i/>
+          <w:iCs/>
+        </w:rPr>
+        <w:t>. (</w:t>
+      </w:r>
+      <w:proofErr w:type="spellStart"/>
+      <w:r>
+        <w:rPr>
+          <w:i/>
+          <w:iCs/>
+        </w:rPr>
+        <w:t>Musango</w:t>
+      </w:r>
+      <w:proofErr w:type="spellEnd"/>
+      <w:r>
+        <w:rPr>
+          <w:i/>
+          <w:iCs/>
+        </w:rPr>
+        <w:t xml:space="preserve"> &amp; Peter, 2012; Du Plessis &amp; Jacobs, 2015</w:t>
+      </w:r>
+      <w:r>
+        <w:rPr>
+          <w:i/>
+          <w:iCs/>
+        </w:rPr>
+        <w:t>)</w:t>
+      </w:r>
+    </w:p>
+    <w:p>
+      <w:pPr>
+        <w:spacing w:after="200" w:line="276" w:lineRule="auto"/>
+      </w:pPr>
+      <w:r>
+        <w:t xml:space="preserve">In South African metros, municipal restrictions during droughts often target discretionary uses. For example, the City of Cape Town’s restrictions historically required non-permeable covers for topping up and limited filling from municipal supply, reflecting policy levers that directly affect pool owners and service providers. Water scarcity policies further complicate maintenance. Many municipalities impose restrictions on topping up pools, particularly during droughts, limiting owners’ ability to dilute concentrated chemicals or replace evaporated water </w:t>
+      </w:r>
+      <w:r>
+        <w:rPr>
+          <w:i/>
+          <w:iCs/>
+        </w:rPr>
+        <w:t>(Department of Water and Sanitation [DWS], 2023)</w:t>
+      </w:r>
+      <w:r>
+        <w:t>. Not being able to adhere to these regulations not only wastes water but can also lead to financial penalties or fines.</w:t>
+      </w:r>
+    </w:p>
+    <w:p>
+      <w:pPr>
+        <w:spacing w:after="200" w:line="276" w:lineRule="auto"/>
+        <w:rPr>
+          <w:i/>
+          <w:iCs/>
+        </w:rPr>
+      </w:pPr>
+      <w:r>
+        <w:t xml:space="preserve">Unreliable electricity is a challenge in South Africa. Load shedding interrupts pool pump schedules, which affects water circulation and disinfection. This can cause algae to grow and strain equipment when the power comes back. Pool pumps also use a lot of electricity. Each </w:t>
+      </w:r>
+      <w:r>
+        <w:lastRenderedPageBreak/>
+        <w:t xml:space="preserve">pump uses about 2,600 kWh per year, adding up to around 1.84 TWh nationwide. </w:t>
+      </w:r>
+      <w:r>
+        <w:t>(</w:t>
+      </w:r>
+      <w:r>
+        <w:rPr>
+          <w:i/>
+          <w:iCs/>
+        </w:rPr>
+        <w:t>Wuppertal Institute, 2015</w:t>
+      </w:r>
+      <w:r>
+        <w:rPr>
+          <w:i/>
+          <w:iCs/>
+        </w:rPr>
+        <w:t>)</w:t>
+      </w:r>
+      <w:r>
+        <w:rPr>
+          <w:i/>
+          <w:iCs/>
+        </w:rPr>
+        <w:t xml:space="preserve">. </w:t>
+      </w:r>
+      <w:r>
+        <w:t xml:space="preserve"> Making pumps more efficient can save money and ease pressure on the power grid. Load shedding also reduces chemical distribution, allowing contaminants to accumulate. If pumps are not restarted promptly or properly after power is restored, water quality deteriorates, increasing the risk of pathogen growth such as E. coli and Cryptosporidium, which are harmful to swimmers </w:t>
+      </w:r>
+      <w:r>
+        <w:rPr>
+          <w:i/>
+          <w:iCs/>
+        </w:rPr>
+        <w:t>(</w:t>
+      </w:r>
+      <w:proofErr w:type="spellStart"/>
+      <w:r>
+        <w:rPr>
+          <w:i/>
+          <w:iCs/>
+        </w:rPr>
+        <w:t>Centers</w:t>
+      </w:r>
+      <w:proofErr w:type="spellEnd"/>
+      <w:r>
+        <w:rPr>
+          <w:i/>
+          <w:iCs/>
+        </w:rPr>
+        <w:t xml:space="preserve"> for Disease Control and Prevention, 2024</w:t>
+      </w:r>
+      <w:r>
+        <w:rPr>
+          <w:i/>
+          <w:iCs/>
+        </w:rPr>
+        <w:t xml:space="preserve">). </w:t>
+      </w:r>
+    </w:p>
+    <w:p>
+      <w:pPr>
+        <w:spacing w:after="200" w:line="276" w:lineRule="auto"/>
+        <w:rPr>
+          <w:i/>
+          <w:iCs/>
+        </w:rPr>
+      </w:pPr>
+      <w:r>
+        <w:t xml:space="preserve">The health and safety dimension requires a disciplined approach to water chemistry. International public-health guidance, used globally by operators and many residential guides, recommends maintaining free chlorine at 1-2+ ppm depending on cyanuric acid and pH between 7.0-7.8 to control pathogens and protect bathers and equipment, reinforcing the value of guided testing, calculators, and reminders for non-expert users </w:t>
+      </w:r>
+      <w:r>
+        <w:rPr>
+          <w:i/>
+          <w:iCs/>
+        </w:rPr>
+        <w:t>(</w:t>
+      </w:r>
+      <w:proofErr w:type="spellStart"/>
+      <w:r>
+        <w:rPr>
+          <w:i/>
+          <w:iCs/>
+        </w:rPr>
+        <w:t>Centers</w:t>
+      </w:r>
+      <w:proofErr w:type="spellEnd"/>
+      <w:r>
+        <w:rPr>
+          <w:i/>
+          <w:iCs/>
+        </w:rPr>
+        <w:t xml:space="preserve"> for Disease Control and Prevention, 2024). </w:t>
+      </w:r>
+    </w:p>
+    <w:p>
+      <w:pPr>
+        <w:spacing w:after="200" w:line="276" w:lineRule="auto"/>
+      </w:pPr>
+      <w:r>
+        <w:t>New pool owners are often surprised by how technical pool maintenance can be. To keep water safe, you need to check pH, chlorine, alkalinity, and calcium hardness regularly. These steps help stop germs from spreading, protect your equipment, and keep swimming safe. For instance, if the pH is not between 7.2 and 7.8, chlorine is less effective, algae can grow, and pumps or metal parts might corrode.</w:t>
+      </w:r>
+    </w:p>
+    <w:p>
+      <w:pPr>
+        <w:spacing w:after="200" w:line="276" w:lineRule="auto"/>
+      </w:pPr>
+      <w:r>
+        <w:t xml:space="preserve">Most pool owners find it hard to figure out how much of each chemical to use, especially if their pool size changes or they add water often. Small mistakes, like missing a chlorine dose or not checking pH, can quickly turn into bigger problems. Algae is an obvious sign of poor maintenance. It makes the water green and cloudy, clogs filters, requires more cleaning, and can even damage pool </w:t>
       </w:r>
       <w:proofErr w:type="gramStart"/>
       <w:r>
-        <w:rPr>
-          <w:color w:val="00B0F0"/>
-          <w:lang w:val="en-GB"/>
-        </w:rPr>
-        <w:t>In order for</w:t>
+        <w:t>surfaces</w:t>
       </w:r>
       <w:proofErr w:type="gramEnd"/>
       <w:r>
-        <w:rPr>
-          <w:color w:val="00B0F0"/>
-          <w:lang w:val="en-GB"/>
-        </w:rPr>
-        <w:t xml:space="preserve"> reader to better understand the problem, this section must provide an overview of the problem area using existing sources, e.g. web references, conference papers, white papers, patents or journal articles.  </w:t>
-      </w:r>
-      <w:r>
-        <w:rPr>
-          <w:color w:val="00B0F0"/>
-          <w:lang w:val="en-GB"/>
-        </w:rPr>
+        <w:t xml:space="preserve"> over time.</w:t>
+      </w:r>
+    </w:p>
+    <w:p>
+      <w:pPr>
+        <w:spacing w:after="200" w:line="276" w:lineRule="auto"/>
+      </w:pPr>
+      <w:r>
+        <w:t>Not knowing enough about pool care can also lead to equipment damage and extra costs. Using too much chlorine can corrode pumps, heaters, and liners. Too little chlorine lets algae and bacteria grow, which means you might need more chemicals or professional help. These problems show that poor pool maintenance can waste water, increase costs, create safety risks, and damage pools. That’s why clear guidance and simple maintenance systems matter.</w:t>
+      </w:r>
+    </w:p>
+    <w:p>
+      <w:pPr>
+        <w:spacing w:after="200" w:line="276" w:lineRule="auto"/>
+      </w:pPr>
+      <w:r>
+        <w:t>In South Africa, pool maintenance usually happens in two ways. Homeowners do it themselves or hire professionals. Both options depend on getting the right chemicals, equipment, and services like cleaning or repairs. But the market for these products and services is very scattered.</w:t>
+      </w:r>
+    </w:p>
+    <w:p>
+      <w:pPr>
+        <w:spacing w:after="200" w:line="276" w:lineRule="auto"/>
+      </w:pPr>
+      <w:r>
+        <w:t xml:space="preserve">Homeowners often struggle to find reliable suppliers or service providers. There are company websites, Facebook Marketplace, local directories, and small business apps, but these are all separate, so people have to search and check providers themselves. There is not much transparency, prices vary, and it’s hard to know if the service will be good. </w:t>
+      </w:r>
+    </w:p>
+    <w:p>
+      <w:pPr>
+        <w:spacing w:after="200" w:line="276" w:lineRule="auto"/>
+      </w:pPr>
+      <w:r>
         <w:lastRenderedPageBreak/>
-        <w:t>You are required to use proper APA referencing.  The idea with this section is that if a reader has no knowledge of the real-world problem area; this section should provide them enough background to understand the issue, e.g. an overview of the process that healthcare workers use when visiting patients in remote areas.</w:t>
-      </w:r>
-    </w:p>
-    <w:p>
-      <w:pPr>
-        <w:jc w:val="both"/>
-        <w:rPr>
-          <w:lang w:val="en-GB"/>
-        </w:rPr>
-      </w:pPr>
+        <w:t xml:space="preserve">The problem is not that there aren’t enough pool maintenance options, but that they are spread out. In South Africa, </w:t>
+      </w:r>
+      <w:bookmarkStart w:id="1" w:name="_Hlk207023184"/>
+      <w:r>
+        <w:t>there isn’t one platform that covers everything, from DIY water testing and advice to booking trusted service providers. A digital, all-in-one solution would help homeowners track chemical levels, plan maintenance, and book professionals easily. For businesses, it would provide a clear marketplace, help them find more customers, and make managing work and supplies simpler.</w:t>
+      </w:r>
+      <w:bookmarkEnd w:id="1"/>
     </w:p>
     <w:p>
       <w:pPr>
         <w:spacing w:after="200" w:line="276" w:lineRule="auto"/>
-      </w:pPr>
-      <w:r>
-        <w:t xml:space="preserve">South Africa is a water-scarce country. National and international climate datasets describe South Africa as semi-dry with an average annual rainfall of roughly 464 mm, almost half the global average, a structural constraint that heightens drought risk and pressures domestic water use </w:t>
-      </w:r>
-      <w:r>
         <w:rPr>
           <w:i/>
           <w:iCs/>
         </w:rPr>
-        <w:t>(South African Government, n.d.; World Bank, n.d.)</w:t>
-      </w:r>
-      <w:r>
-        <w:t xml:space="preserve">. Research in Cape Town reveals that household water use is highly unequal, with the wealthiest +/-14% of residents consuming over half of the municipal water, much of it for non-essential purposes such as filling pools and irrigating gardens </w:t>
-      </w:r>
-      <w:r>
-        <w:t xml:space="preserve">(Savelli, 2023, as reported by </w:t>
-      </w:r>
-      <w:r>
-        <w:rPr>
-          <w:i/>
-          <w:iCs/>
-        </w:rPr>
-        <w:t>The Washington Post</w:t>
-      </w:r>
-      <w:r>
-        <w:t xml:space="preserve"> and </w:t>
-      </w:r>
-      <w:r>
-        <w:rPr>
-          <w:i/>
-          <w:iCs/>
-        </w:rPr>
-        <w:t>The Guardian</w:t>
-      </w:r>
-      <w:r>
-        <w:t>)</w:t>
-      </w:r>
-      <w:r>
-        <w:rPr>
-          <w:i/>
-          <w:iCs/>
-        </w:rPr>
-        <w:t>.</w:t>
-      </w:r>
-      <w:r>
-        <w:t xml:space="preserve"> </w:t>
-      </w:r>
-    </w:p>
-    <w:p>
-      <w:pPr>
-        <w:spacing w:after="200" w:line="276" w:lineRule="auto"/>
-      </w:pPr>
-      <w:r>
-        <w:t xml:space="preserve">Private swimming pools use a lot of water in South African suburbs. There are an estimated 800,000 private pools in the country, which is high compared to other places. This figure comes from marketing sources but matches older engineering estimates of about 700,000 pool pumps in use in 2010. </w:t>
-      </w:r>
-      <w:r>
-        <w:rPr>
-          <w:i/>
-          <w:iCs/>
-        </w:rPr>
-        <w:t>(</w:t>
-      </w:r>
-      <w:proofErr w:type="spellStart"/>
-      <w:r>
-        <w:rPr>
-          <w:i/>
-          <w:iCs/>
-        </w:rPr>
-        <w:t>Econsultancy</w:t>
-      </w:r>
-      <w:proofErr w:type="spellEnd"/>
-      <w:r>
-        <w:rPr>
-          <w:i/>
-          <w:iCs/>
-        </w:rPr>
-        <w:t>, 2022; Wuppertal Institute, 2015</w:t>
-      </w:r>
-      <w:r>
-        <w:rPr>
-          <w:i/>
-          <w:iCs/>
-        </w:rPr>
-        <w:t>)</w:t>
-      </w:r>
-      <w:r>
-        <w:t xml:space="preserve"> Studies in Cape Town confirm that homes with pools use more water, based on research across thousands of households</w:t>
-      </w:r>
-      <w:r>
-        <w:rPr>
-          <w:i/>
-          <w:iCs/>
-        </w:rPr>
-        <w:t>. (</w:t>
-      </w:r>
-      <w:proofErr w:type="spellStart"/>
-      <w:r>
-        <w:rPr>
-          <w:i/>
-          <w:iCs/>
-        </w:rPr>
-        <w:t>Musango</w:t>
-      </w:r>
-      <w:proofErr w:type="spellEnd"/>
-      <w:r>
-        <w:rPr>
-          <w:i/>
-          <w:iCs/>
-        </w:rPr>
-        <w:t xml:space="preserve"> &amp; Peter, 2012; Du Plessis &amp; Jacobs, 2015</w:t>
-      </w:r>
-      <w:r>
-        <w:rPr>
-          <w:i/>
-          <w:iCs/>
-        </w:rPr>
-        <w:t>)</w:t>
-      </w:r>
-    </w:p>
-    <w:p>
-      <w:pPr>
-        <w:spacing w:after="200" w:line="276" w:lineRule="auto"/>
-      </w:pPr>
-      <w:r>
-        <w:t xml:space="preserve">In South African metros, municipal restrictions during droughts often target discretionary uses. For example, the City of Cape Town’s restrictions historically required non-permeable covers for topping up and limited filling from municipal supply, reflecting policy levers that directly affect pool owners and service providers. Water scarcity policies further complicate maintenance. Many municipalities impose restrictions on topping up pools, particularly during droughts, limiting owners’ ability to dilute concentrated chemicals or replace evaporated water </w:t>
-      </w:r>
-      <w:r>
-        <w:rPr>
-          <w:i/>
-          <w:iCs/>
-        </w:rPr>
-        <w:t>(Department of Water and Sanitation [DWS], 2023)</w:t>
-      </w:r>
-      <w:r>
-        <w:t>. Not being able to adhere to these regulations not only wastes water but can also lead to financial penalties or fines.</w:t>
-      </w:r>
-    </w:p>
-    <w:p>
-      <w:pPr>
-        <w:spacing w:after="200" w:line="276" w:lineRule="auto"/>
-        <w:rPr>
-          <w:i/>
-          <w:iCs/>
-        </w:rPr>
-      </w:pPr>
-      <w:r>
-        <w:t xml:space="preserve">Unreliable electricity is a challenge in South Africa. Load shedding interrupts pool pump schedules, which affects water circulation and disinfection. This can cause algae to grow and strain equipment when the power comes back. Pool pumps also use a lot of electricity. Each pump uses about 2,600 kWh per year, adding up to around 1.84 TWh nationwide. </w:t>
-      </w:r>
-      <w:r>
-        <w:t>(</w:t>
-      </w:r>
-      <w:r>
-        <w:rPr>
-          <w:i/>
-          <w:iCs/>
-        </w:rPr>
-        <w:t>Wuppertal Institute, 2015</w:t>
-      </w:r>
-      <w:r>
-        <w:rPr>
-          <w:i/>
-          <w:iCs/>
-        </w:rPr>
-        <w:t>)</w:t>
-      </w:r>
-      <w:r>
-        <w:rPr>
-          <w:i/>
-          <w:iCs/>
-        </w:rPr>
-        <w:t xml:space="preserve">. </w:t>
-      </w:r>
-      <w:r>
-        <w:t xml:space="preserve"> Making pumps more efficient can save money and ease pressure on the power grid. Load shedding also reduces chemical distribution, allowing contaminants to accumulate. If pumps are not restarted promptly or properly after power is restored, water quality deteriorates, increasing the risk of pathogen growth such as E. coli and Cryptosporidium, which are harmful to swimmers </w:t>
-      </w:r>
-      <w:r>
-        <w:rPr>
-          <w:i/>
-          <w:iCs/>
-        </w:rPr>
-        <w:t>(</w:t>
-      </w:r>
-      <w:proofErr w:type="spellStart"/>
-      <w:r>
-        <w:rPr>
-          <w:i/>
-          <w:iCs/>
-        </w:rPr>
-        <w:t>Centers</w:t>
-      </w:r>
-      <w:proofErr w:type="spellEnd"/>
-      <w:r>
-        <w:rPr>
-          <w:i/>
-          <w:iCs/>
-        </w:rPr>
-        <w:t xml:space="preserve"> for Disease Control and Prevention, 2024</w:t>
-      </w:r>
-      <w:r>
-        <w:rPr>
-          <w:i/>
-          <w:iCs/>
-        </w:rPr>
-        <w:t xml:space="preserve">). </w:t>
-      </w:r>
-    </w:p>
-    <w:p>
-      <w:pPr>
-        <w:spacing w:after="200" w:line="276" w:lineRule="auto"/>
-        <w:rPr>
-          <w:i/>
-          <w:iCs/>
-        </w:rPr>
-      </w:pPr>
-      <w:r>
-        <w:lastRenderedPageBreak/>
-        <w:t xml:space="preserve">The health and safety dimension requires a disciplined approach to water chemistry. International public-health guidance, used globally by operators and many residential guides, recommends maintaining free chlorine at 1-2+ ppm depending on cyanuric acid and pH between 7.0-7.8 to control pathogens and protect bathers and equipment, reinforcing the value of guided testing, calculators, and reminders for non-expert users </w:t>
-      </w:r>
-      <w:r>
-        <w:rPr>
-          <w:i/>
-          <w:iCs/>
-        </w:rPr>
-        <w:t>(</w:t>
-      </w:r>
-      <w:proofErr w:type="spellStart"/>
-      <w:r>
-        <w:rPr>
-          <w:i/>
-          <w:iCs/>
-        </w:rPr>
-        <w:t>Centers</w:t>
-      </w:r>
-      <w:proofErr w:type="spellEnd"/>
-      <w:r>
-        <w:rPr>
-          <w:i/>
-          <w:iCs/>
-        </w:rPr>
-        <w:t xml:space="preserve"> for Disease Control and Prevention, 2024). </w:t>
-      </w:r>
-    </w:p>
-    <w:p>
-      <w:pPr>
-        <w:spacing w:after="200" w:line="276" w:lineRule="auto"/>
-      </w:pPr>
-      <w:r>
-        <w:t>New pool owners are often surprised by how technical pool maintenance can be. To keep water safe, you need to check pH, chlorine, alkalinity, and calcium hardness regularly. These steps help stop germs from spreading, protect your equipment, and keep swimming safe. For instance, if the pH is not between 7.2 and 7.8, chlorine is less effective, algae can grow, and pumps or metal parts might corrode.</w:t>
-      </w:r>
-    </w:p>
-    <w:p>
-      <w:pPr>
-        <w:spacing w:after="200" w:line="276" w:lineRule="auto"/>
-      </w:pPr>
-      <w:r>
-        <w:t xml:space="preserve">Most pool owners find it hard to figure out how much of each chemical to use, especially if their pool size changes or they add water often. Small mistakes, like missing a chlorine dose or not checking pH, can quickly turn into bigger problems. Algae is an obvious sign of poor maintenance. It makes the water green and cloudy, clogs </w:t>
-      </w:r>
-      <w:proofErr w:type="gramStart"/>
-      <w:r>
-        <w:t>filters</w:t>
-      </w:r>
-      <w:proofErr w:type="gramEnd"/>
-      <w:r>
-        <w:t>, requires more cleaning, and can even damage pool surfaces over time.</w:t>
-      </w:r>
-    </w:p>
-    <w:p>
-      <w:pPr>
-        <w:spacing w:after="200" w:line="276" w:lineRule="auto"/>
-      </w:pPr>
-      <w:r>
-        <w:t>Not knowing enough about pool care can also lead to equipment damage and extra costs. Using too much chlorine can corrode pumps, heaters, and liners. Too little chlorine lets algae and bacteria grow, which means you might need more chemicals or professional help. These problems show that poor pool maintenance can waste water, increase costs, create safety risks, and damage pools. That’s why clear guidance and simple maintenance systems matter.</w:t>
-      </w:r>
-    </w:p>
-    <w:p>
-      <w:pPr>
-        <w:spacing w:after="200" w:line="276" w:lineRule="auto"/>
-      </w:pPr>
-      <w:r>
-        <w:t>In South Africa, pool maintenance usually happens in two ways. Homeowners do it themselves or hire professionals. Both options depend on getting the right chemicals, equipment, and services like cleaning or repairs. But the market for these products and services is very scattered.</w:t>
-      </w:r>
-    </w:p>
-    <w:p>
-      <w:pPr>
-        <w:spacing w:after="200" w:line="276" w:lineRule="auto"/>
-      </w:pPr>
-      <w:r>
-        <w:t xml:space="preserve">Homeowners often struggle to find reliable suppliers or service providers. There are company websites, Facebook Marketplace, local directories, and small business apps, but these are all separate, so people </w:t>
-      </w:r>
-      <w:proofErr w:type="gramStart"/>
-      <w:r>
-        <w:t>have to</w:t>
-      </w:r>
-      <w:proofErr w:type="gramEnd"/>
-      <w:r>
-        <w:t xml:space="preserve"> search and check providers themselves. There is not much transparency, prices vary, and it’s hard to know if the service will be good. </w:t>
-      </w:r>
-    </w:p>
-    <w:p>
-      <w:pPr>
-        <w:spacing w:after="200" w:line="276" w:lineRule="auto"/>
-      </w:pPr>
-      <w:r>
-        <w:t xml:space="preserve">The problem is not that there aren’t enough pool maintenance options, but that they are spread out. In South Africa, </w:t>
-      </w:r>
-      <w:bookmarkStart w:id="0" w:name="_Hlk207023184"/>
-      <w:r>
-        <w:t>there isn’t one platform that covers everything, from DIY water testing and advice to booking trusted service providers. A digital, all-in-one solution would help homeowners track chemical levels, plan maintenance, and book professionals easily. For businesses, it would provide a clear marketplace, help them find more customers, and make managing work and supplies simpler.</w:t>
-      </w:r>
-      <w:bookmarkEnd w:id="0"/>
-    </w:p>
-    <w:p>
-      <w:pPr>
-        <w:spacing w:after="200" w:line="276" w:lineRule="auto"/>
-        <w:rPr>
-          <w:i/>
-          <w:iCs/>
-        </w:rPr>
-      </w:pPr>
-      <w:r>
-        <w:lastRenderedPageBreak/>
+      </w:pPr>
+      <w:r>
         <w:t xml:space="preserve">By combining these elements, such a system could address multiple local challenges simultaneously, including reducing water and chemical waste, lowering operational costs, improving compliance with municipal regulations, and ensuring consistent, reliable service. This aligns with global trends in digital service marketplaces, which demonstrate that centralized platforms improve both user experience and business efficiency </w:t>
       </w:r>
       <w:r>
@@ -2272,7 +2444,7 @@
           </mc:Choice>
           <mc:Fallback>
             <w:pict>
-              <v:group w14:anchorId="33451930" id="Group 3" o:spid="_x0000_s1026" style="width:428.3pt;height:335.5pt;mso-position-horizontal-relative:char;mso-position-vertical-relative:line" coordsize="57277,45269" o:gfxdata="UEsDBBQABgAIAAAAIQDa9j37DQEAABQCAAATAAAAW0NvbnRlbnRfVHlwZXNdLnhtbJSRwU7DMAyG&#10;70i8Q5QralN2QAi13YGOIyA0HiBK3DajcaI4lO3tSbtNgolN4pjY3+/PSbnc2oGNEMg4rPhtXnAG&#10;qJw22FX8ff2U3XNGUaKWg0Oo+A6IL+vrq3K980As0UgV72P0D0KQ6sFKyp0HTJXWBStjOoZOeKk+&#10;ZAdiURR3QjmMgDGLUwavywZa+TlEttqm673JxnecPe77plEVN3biNx46Lv5EAgx0wkjvB6NkTMuJ&#10;EfWJWHaQyhM591BvPN0k8zMTpspvqZ8DDtxLes1gNLBXGeKztEld6EACFq5xKr+cMUlaylzbGgV5&#10;E2g1U0enc9nafWGA8b/hTcLeYDymi/lP628AAAD//wMAUEsDBBQABgAIAAAAIQA4/SH/1gAAAJQB&#10;AAALAAAAX3JlbHMvLnJlbHOkkMFqwzAMhu+DvYPRfXGawxijTi+j0GvpHsDYimMaW0Yy2fr2M4PB&#10;MnrbUb/Q94l/f/hMi1qRJVI2sOt6UJgd+ZiDgffL8ekFlFSbvV0oo4EbChzGx4f9GRdb25HMsYhq&#10;lCwG5lrLq9biZkxWOiqY22YiTra2kYMu1l1tQD30/bPm3wwYN0x18gb45AdQl1tp5j/sFB2T0FQ7&#10;R0nTNEV3j6o9feQzro1iOWA14Fm+Q8a1a8+Bvu/d/dMb2JY5uiPbhG/ktn4cqGU/er3pcvwCAAD/&#10;/wMAUEsDBBQABgAIAAAAIQBML/XUfQMAABUIAAAOAAAAZHJzL2Uyb0RvYy54bWycVdtu2zgQfV+g&#10;/0DovbGt+rIW4hSuswkKBK2xySLPNEVZRCmSJSlLKfbj95CSnDgutpcHy8PbzJkzZ8jL920lyYFb&#10;J7RaJZOLcUK4YjoXar9K/nm4eftnQpynKqdSK75KnrhL3l+9+eOyMRlPdallzi2BE+WyxqyS0nuT&#10;jUaOlbyi7kIbrrBYaFtRj6Hdj3JLG3iv5Cgdj+ejRtvcWM24c5i97haTq+i/KDjzn4vCcU/kKgE2&#10;H782fnfhO7q6pNneUlMK1sOgv4GiokIh6NHVNfWU1FacuaoEs9rpwl8wXY10UQjGYw7IZjJ+lc2t&#10;1bWJueyzZm+ONIHaVzz9tlv26XBrzb3ZWjDRmD24iKOQS1vYKvwDJWkjZU9HynjrCcPkbPpumc7n&#10;CWFYm6bz8XIy70hlJZg/O8fKv4aTi3SxGKMm8eQsnS8ns3ByNAQencAxgmX49RzAOuPgx1rBKV9b&#10;nvROqp/yUVH7pTZvUS5DvdgJKfxTlB4KE0Cpw1awre0GoHNricjRCglRtILisRqCEkzk3DFo71HI&#10;nFAlKiodEYr4kpNCcEz+SzaSOo80r7m3wtcuMBKiBMddGBpouNPsiyNKb0qq9nztDIQeYgb+TrfH&#10;4QnGnRTmRkgZShvsng0AeyWq7xDaCfZas7riyncdaLkEMVq5UhiXEJvxasfBgP2YI2eG7vegwVih&#10;fKcM5y33rAzxC+D4G9i7uh8XIuhnnCEjB4n+tChPpJUuZ4vFqbTAoXX+luuKBANYgQH1pBk93Lke&#10;zbClp7QDEJEBT2gW3FhuYA+jM/5+qSnvS2o4IAS3zypKBxU9hIb7oFuSBg77TaFtiW8x3dc+zP8v&#10;UdNnMmh27OGXdKXvJpNpvBePjfiLbNHMaSnyQWKBxo205EBxBTel8Dyq9NUuqQL7SodTnRjCDK6A&#10;IaFg+XbX9tnvdP6E5K1G8XCHOMNuBALdoXu21OIKxySeJf8Zn0LqZpXo3kpIqe23782H/SgiVhPS&#10;4ElYJe5rTcN9IT8qlHc5mYIZ4uNgOlukGNiXK7uXK6quNhopoweALpphv5eDWVhdPeL1WoeoWKKK&#10;IfYq8YO58RhhAa8f4+t1tLtr6E7dG1xekyjZQPBD+0it6cXsUdhPehDUmaa7vR3d69rrQkTBB4I7&#10;VnveIe5oxbcH1snj9nIcdz2/5lf/AQAA//8DAFBLAwQKAAAAAAAAACEAtkbdBfuoBwD7qAcAFAAA&#10;AGRycy9tZWRpYS9pbWFnZTEuanBn/9j/4AAQSkZJRgABAQAAAQABAAD/2wBDAAUDBAQEAwUEBAQF&#10;BQUGBwwIBwcHBw8LCwkMEQ8SEhEPERETFhwXExQaFRERGCEYGh0dHx8fExciJCIeJBweHx7/2wBD&#10;AQUFBQcGBw4ICA4eFBEUHh4eHh4eHh4eHh4eHh4eHh4eHh4eHh4eHh4eHh4eHh4eHh4eHh4eHh4e&#10;Hh4eHh4eHh7/wAARCASwBkADASIAAhEBAxEB/8QAHwAAAQUBAQEBAQEAAAAAAAAAAAECAwQFBgcI&#10;CQoL/8QAtRAAAgEDAwIEAwUFBAQAAAF9AQIDAAQRBRIhMUEGE1FhByJxFDKBkaEII0KxwRVS0fAk&#10;M2JyggkKFhcYGRolJicoKSo0NTY3ODk6Q0RFRkdISUpTVFVWV1hZWmNkZWZnaGlqc3R1dnd4eXqD&#10;hIWGh4iJipKTlJWWl5iZmqKjpKWmp6ipqrKztLW2t7i5usLDxMXGx8jJytLT1NXW19jZ2uHi4+Tl&#10;5ufo6erx8vP09fb3+Pn6/8QAHwEAAwEBAQEBAQEBAQAAAAAAAAECAwQFBgcICQoL/8QAtREAAgEC&#10;BAQDBAcFBAQAAQJ3AAECAxEEBSExBhJBUQdhcRMiMoEIFEKRobHBCSMzUvAVYnLRChYkNOEl8RcY&#10;GRomJygpKjU2Nzg5OkNERUZHSElKU1RVVldYWVpjZGVmZ2hpanN0dXZ3eHl6goOEhYaHiImKkpOU&#10;lZaXmJmaoqOkpaanqKmqsrO0tba3uLm6wsPExcbHyMnK0tPU1dbX2Nna4uPk5ebn6Onq8vP09fb3&#10;+Pn6/9oADAMBAAIRAxEAPwDn9c0cL9rk2KI2VttZHhe/u7VIoVzhWGQTkmvQbsRXNmz7Vddp/M15&#10;9c2EkF41xbkIQTx6ivMUfaRsa1Y8y5kelaZqEF80/l9VT5l9OO1c/wCN2U2UO5iSex6rXPadql3p&#10;qfaBnf0ei91E6lFLu2q+0lQT1PtUUaDjMujK25iTFsEdfp2qaHb5ar19QOtQQq5h3SKQcce9aFjH&#10;5cSSFQWPT3rvbsZu7Y3UPDNnqFsqeSiTP3FcBqHhS4sbh0h3Bs8A+leq2ctwk6yQpznpjNXm0O4u&#10;boXqkEN95e1J1ktzOSjbXc8OsLW8h1FJJ422Alc44r17w8oS0RlXDFRntmt8+F7KTTGWa0AfcGyp&#10;wc1PZ6T5cKBVAA689BXJiJKVmjnjGbmmUbdrqeVfLGBnjiriRtDevI6Oc45qwxjtZ/LB2ketajwx&#10;zQeYApJ6ZrkW9j0LPqUY90iAjr2qcQ4XDfgaht0k3bhwM+vatJgkg2njI6Zpv3SrXZSKeW4O5iPT&#10;0qK+mMPlsuc9DxWgQnmBHXAx2PSqOqrFtccsqgEDPIqk0xu/Qv6feKLdpmbA56mrT/dSaPhcda5R&#10;LjfCY4iQD09K6nSmZbBYpGDcY6VLdhc3QWQm6UugXKjms+dPlLdwela1nC0FvcSbhtJqmFDSgMeO&#10;vJqXIhy6lW2aYSIzBgOo7VsW19i6jjY45GM/xVBLt8srnDduORT7W1lF4jSqNg6DHely3MlJmB8T&#10;dabTr6KMxn94vr3rDsLjz4QXGM9c12/ijwx/byCTzFLAcA+tUNG8G3McLrNgkcCu6lUUYpMurVd1&#10;ZHM3277HKY8E7eDXh/iSS4XUnkbPDEAntX063hlRAwd9rnjkdK5y6+Gem3l2v28hgxzuTg10RxMY&#10;ozqVZqFkjyvwBeTzE53EeuPSvVdPeZ4V2nOOK6PQPBXh3SF8m3hOG7vyTW4mgabuEaqwTtivPqVl&#10;KVzGh7W95I5TT7iSKWT5uOn0rQs79mJVmwf5ir7+F5IXmIZZY3Hy+orjbG0v7fV5YJC4Veeeh5pp&#10;c0bo6/aWWp32nXPyfN360zUNPtZG8xU2O3OVqrZ7ntVODuA5q0hkj5UF/bPasb2ZatJGfcWxi3Fm&#10;GwtwKzCph1R5GiDL/CcZ4rpTLDNG8V0vlg8Diqkdj5M3zOsiH3zxXoUpRcLMynF9B+k6hG8ezG3N&#10;a8e2e3BABx1+tZi6ZbnEkLYJPrVi1WS3uCpyR6npXFVpqL91l0pt6NGlGu4L2INVp75Ib8IzZ3dB&#10;6VNDMpPbI9ay/EOnyzTJf2+WMeSQvWs6aUnZlTXKrm3NMs8Q2nJ61Vs7hWcRSJg+1UtJuA+GkOCB&#10;jGat2bRJO+QCN3ynOaTjbQUZcxdPEhVGzilJljZSynbTomj37jznvV2T5o/lAwKlPU0SIC7cFCan&#10;dwy89arB41JLHFWECMnv7VXKNXMrXND03U4SJ4kVzwWxnP1rnn8KC3VUh2iPsB0xXWzo24uvOKN2&#10;6AHuR0NS7pmcqMZO/U52Lw7bvAPlj3kc5HWqk2jSWp+aNQvqp6100cah/Snzxx3KGCQgEjg+lUpy&#10;TD2MWeRaun9m6qG84pG7fKT6Vq2Wq2xX99IdgGcmsH4yaLqsMsBi3NHvO1l6iuV0+5urO0+z3EbZ&#10;Yd+9ehGMaiuReNN8rO9h1u1m1LZD86g5JHQV3FldM1iu5eWGRXl3hnTjb2Ulw0ZJc56ZOM13Vnee&#10;WsSbSMLnBrCorExmpu9jVDNC+87lyep71Zkk3Y29wKrtcLNFgqGGOc9qktVwgZm49a5+pvGNth6v&#10;JG4INXIJfMYkZyPWqgcMccAetPQ7ckc+9Q9ylculg/ykZNYXiuGGzEdyFJcMMACteBtz7t3SptQh&#10;jvIRGyBsdqcJ2kS9bnArL/ae5kUM6H5vUfSrKv8AbP8AR5rq5ROm1mOD+Brbt7SOxuXdIVCsMMMV&#10;BqbafGpmGEyOQa7qdW0jNKcjlbixh0mTz7eQFcnvzVXRPEV1c6pPDJj5eUb1HpV+58uZHMOGjzx7&#10;VhWcc1pdzzRwk/Ljb9PStKlNSTY5e4lY6u71TaFDONx5NbsMkN7p6hlxkdQelcakMdxZpeOwA44b&#10;jH1rZsL4W9n/AAkY7HtXK1ZGibk/Igv5h9p8kkYTpWfrkM815ZNBMyxP97HGCKo3lyTczPkktkis&#10;T+3J47xYZAzorZGahNvYTa1uz0UQbYlctu9c/wA60YZlx5ZAOO9cbB4kQAJuyuO5rZsLz7Rtkibn&#10;69qTuhtW1RsSwr5gdWwD29KS8vUtYz9O9LO2y3DgbuM8Vh+KJlbTy0e5s8LtHNbQVyFbc2dF1KKS&#10;fdIv0I7in6t5TXBuoWKv029jmuZ8LXEjgqyOEAwdw5FdHNAzJhGJGOtaJ8rsQpqS0OQ8ViQOjR5E&#10;bHDY7D61x2u6aqvuVgR2J7mvQtdtpjpMqr8zx5K4HNefzzSXFoY48kjjB65FbxSbFKV1qc59iCzb&#10;hjI7Vmaokn2r9zCcjg8V0lpbSyzqzBmlHX2ral0tJ9ojt1DEDt/OunRLQ5m20YWlRTfZ1LOQpGTx&#10;XTaXfT2ug3eI8qiFy23nFJYaSUBSRvlDd/T1FdhrWn2q+FRZW5BupFIbZwQuK4rpyHGUuY8h1rV5&#10;9S8PoTANwbhwecA1u/C+8hW6EakJOvUHvWz8LvBFzfWF5Z3BAjBO0MvI9KlHgDVNN1YyWaoNh4Oe&#10;a0qzU4e6ZfWbyUmj0D7ZGyBl4JHIxx+FTQXiAAsAefXrXMWX25ZRHcIVK8cdjWpEGjcCQfLXnOnL&#10;selGtF7HQC5WePaoYZHeh18qFnVuQKh0plmdUU/j6Ve162ZLE7cBhz14NPkvYfNqc/LMsWbhu3OK&#10;FuUuDuDgt1GKq38E0mkTBT+8AyoB6n0rnNFnu0QCXIK5yD2rspw92xjzx5jr7mYNGqhs7etUzfx+&#10;Z5e8g9uKyX1CXeAV4PcVS1WdrOMXEqkK33Tjgmole5d09jrLyY2OmPcY80DkFeua8Y8aeKNRe1eO&#10;NvmdzuPTArs9M8SPcxS2bSfu2BHt/wDrrk9fjsVE0OELsPkyepqoQt7zHOTjG0DiLKbWbyX92zSD&#10;PAJ4roLI6rHPDKyuvlkAqOP/ANdbPw9svs8TRyR/PvOOOma6u/08JIqwwhnPHTk1dR+RzKpNq9zp&#10;tBluBZwbnOCo4J4FddbM81syjriuT0+3mW2jGwqxH3P61vabdNbsFlU/NxXBWi7o6KNS+7Gm5fT4&#10;y0zEKp6HnH0rTttTtbm2Ei5IbuR0p9/Y2urWDRggSY45riHeeyv1sWzt3Y3Dj861teNjRvlfvbHY&#10;y2un3R8yUDcOhHpSppaiLFvJxjvWVaybQMd+/UE1r2d8qgKSBxis1FrYXs4t3KOqaWLmxaC5TI9+&#10;lc5PoMVqoeNflA7Gu9E8cqsny1h6jFIC6J9zB7VWvUzlBJ3ZxWt6tBpdvE8khKuvHqG9K5yfxfHJ&#10;KCuBj36il8b+H7+8L7t+3GVrhLfSr1pwoWQlOGz2FdEIxau2Q8VGOljs7rxAtzIksYKEDlCetT6f&#10;qT+cGjdtmckHtVPw9oJuMpKMHHHNalvov2dpMnHPArGco7DVRyd7HU2twfID5JBH5GtK0n82Inji&#10;sDQrhY4DDMSwz+ddBp7QLnbjOefSuWx0O7WhWk1Z4JCrZUetXLPWAYTkEEHmoNes4mhEiqO+T2rF&#10;0aPzLiSJmPPIo2EpNaM7axvDIwJYBT0NX7uBbqzeNSORwfesKzX90FGBjtWnp8+YmBOcHGPQ01Jp&#10;3Q5e8ctqsElor72UEdCa8c8RXlzJrEggDoNxOVGM17Z4p3SNImxn45HvXIW/hlr67ZthTHUAdq6a&#10;PLZtnJN20RwsaXa2+4yyvkAlWbJI9KsW2pSQxCNw0ftXoF34Ta0tsqmQOwHeuY1PS2gB8+EooJwc&#10;ZoSi9w5vMxYL64+0F2Ykdx7VleLNZDeXDFIxB5wDzXT2+kLNjy2+Yjg+1ST+BxcRCQR5YHJNXG1x&#10;TqOMTD8N3MkcG6NS2SDXpPh6K8mX7RLuBYDHHaqnhzw/bQWm37OM8Z5rqkkFtaLAvyr05odSydiY&#10;SlIv6ZGW+ZiOK24iFj/xrC09/l6gH2rQtpi8eCeR2NcFm3c6YRa3LMjRyHZgiqOoW2xC0eePSkup&#10;THKNvp606W9X7N8yjcOODWqiaxZz11LcDKY47jvUNusjc7uaku7tvOJ6dulUzPL5wXbx14rojFIX&#10;O3uzRlL5Tf1U1s2VwZLfaDgj3rBtrpbmby3yo/nV9pvssW5SAPes5y6De+hsQznOwtVXXdDkv4MQ&#10;yEZ5qnbXMhIlU4B7Yrf0q+DxkNwRWTlJbDcFONmcc3hq4tVC5JwOp4p0kd1GRH9nLAcZx0967G71&#10;NPMESRiRjwKuNYpNaZ4yRkj3rV1JNamKpOOzOHGmTCHzGYLn0FWrC1nD/exipdXupLD92Iy6Zwcj&#10;pSWl8ZIjtPTkZqoscdXoy7tSMjzSM/Wpku4RIFx171zOqSXYVm3fKar6F/aLy5ZSVUZJPNEo36j5&#10;oo7wLbuOVUk1n3Gn7d0kW05ycelRWbSO+0mtREKx4fpiklYLpnKX0ErOFUdT1rKvdOuo7lZDMFUE&#10;de9dhfWjSYeIYwOa57xFc+TEIZF3N39q2jMhp9WX9InUpsOC2e/WtZVTk7AB6Yrk9HaR4lK5rWmv&#10;GgT5zj05otqaNou3M6qSqqN3YCub8Qa48ERiXKvnj60+TV2a5G1lOD6VVuWt5pzLLtY56VomkZy5&#10;vsmdY31xcXMfmK6AH5s9DXVrIqWpCnt+dZ1qtq2AqqADV6WFJI9uevoawk03cpJ9SGLW4bUbSwrG&#10;17xVDHltmw4wCe9WLrSWJz5pweap6lollJbgMu9vc1Smr3ZDnJLRHIP4quXu/lJ2txius0fUp7iF&#10;WmAXIHHeslfDlskm8IvHStBY7e3hG1gMe9dtOamiYzm9zeudUW3sSsRBcjpmr3hy+eSEMSDkfhXE&#10;POsjbfM6dMGrum6g9suyF8kZ4FTKF9DSMlfU9BnYyLnoO9Zt00axs2/gDNY1jrN1JE8cpxjgY70l&#10;/OxtipkIY8Y9aGnBaCkkyOS/iLEsvy+wrN1fyLyAu0IU9AfatzQNNt7qI+epzn86vaxpVnHZtsU5&#10;A4HrWPtJJkSptx2OP8PaHNNIFtfkjY8heBXa/wBhxWNidyb5tuegyfesPTNWh01fLTJkHRR1rS/t&#10;CS4CySuV3dBnpW9+oRpppamEmm6g100jfKmcYHTFdTplk0FujuoJPT1qo11tZY94G716VLcaxHGg&#10;hbaGUcHPWuSSc73NeXkVrl9tWihbaeCOvvUjX1vNCSWxuFcnqNxC375ZB85yATWVLqLh/Ljk3gc4&#10;FYPDa3Rnzt7nUy3EKXGQ4xnmtm2uUuolCHJxXBQSSyHdIWArq/D9zAjqMnAHJNVKndodOXQ2prQq&#10;RjAOOSegquFZck4yPQ0s995/3eB7mkHzDrya56kOVmiEiaVZh1ArWXOwN3NUrNtr4boKuPcRhOAT&#10;XLOLexa2GyTPjHWo1Zic7R+NIJo88qSKSWaJccgU4xaHqNmQs2cZ+lKIztA6UqPuUFcdamjzt5Hf&#10;mtFoBhamWBKms1Zdp5rY121cqZF49TWGrKzhWyDmt47CjLWzLiSRsuA2Mdqp3MbL84OTUm0Icg8U&#10;7zVaLb60M20ZmQ3UisQp/OpZ5GZOMZ74qjOrJdEpjbnNXY1WQDkD6VjLRmTehSSeVZC3zHHTitBN&#10;TUIDISpPvUYg+b1FUdRi8vO5ePXFUpJ6GfO1ubSTW95GCWDH3PertpBHbpiNQB7CuP06TbIWVjzX&#10;U6czPFtLdupqJu3UaS3Rr20jAgbhTnkO45b36VUgjeMht4bnnjtUqt8x9yeM1zyY73LKygoQ3Ip9&#10;m+G4xg0xVVkIFEJ2/LzWY76kGs6gtq6juemadbXSTx7iBkjjmmavp8V5HvfqOeKx/mt8xpng8e1d&#10;tFxcbHPd8zub0ke4ckY9KzryED5kX8Kdp1zJIDHIenSkvQ6HuQa2tZ6FruUgwB+birKBSMe3aqvD&#10;N8wxg81YVlVd27PrmqUmax1Ivs6pnLcdsVGUXdww/OrjMpG4cimHy5FIMYH0q0xNNFc7du0EGpo5&#10;Ni/Oec1APlfHalO3+I/rVAiyZl2buKhuZflDrkfSmMu5TtYH1qpc3SRwvnB2jnnmkxu5Za4QxkFs&#10;cc5rlNS1BYLnlyVHFZ+q+JVt3aFvl+hzXM6pqUUqGRZsknjmqjByZM5W1R3cDQzruEwDVs2sjhsb&#10;96+ua8Wg8R3kV0IoXPH6V6D4Y1KeaAPO/wAxHINaTpOJpTcZLQ09KvJEgaCRQ3XBzn2rB1GUyXTe&#10;Wu35uh61LatLZ3LB5CY+nPOKarW/m3Eskg6Db2qqacGZwjaHKVriKN1DsvTuaiubIpHkxld65X5a&#10;S71S0E0aRsCCRnIxj611k2o6bNaQ8YJXjoRirlV5XsZSi07HF+VJLGAsbHHp6VZa3eGx85Xw/QD1&#10;rqtIutNWVmktkAU/MAMEitS40rS7nM1uwTf8wT1qHiVexCjK5meHLEGwRmX96Rk5HNapjl3ICpwv&#10;B46UmhyJZzNBIVCjpmr41OzbeoIbnoK46jd2xwoPdj4UdVEZYMT0wKS52WxCyDBNWba5tnG1Y8Ec&#10;j2qW4mtrmEJNEpIPU84qFN2szrhDQ5TxFp7Tyx3UMrL2IA6iqs+ri18qx3EOy46V2j2tvcWjwxZD&#10;gfIfeuKs9HB1G4uL5CrQgiI+taU5J6MU7xXNbUtaNq0REkci7nDdCeoq/byRzS53Ec4x1xWPbxhf&#10;MdI13kEDApunyXVlqSiaLIxklvWul0043RhzNbnSqqMpYkbh71XEUctwyFtxNNizJE7BhjP1o0Nk&#10;nvpI1x5inH0rBJJDk9LozptKkjvHWJgFK7gR2qxot3qEW5bkKUUYQgVe1bzILmRerY4Oe1YD6jNG&#10;GteN5YAcVEo82oKK7nYaZcC6STeThuoPSm32nNJKjwsF2kHrwR6Vm2s32WzXp5m3OahstTnvLaVF&#10;kwwbBwOhqox01M3HTU3m0+Xakm4BlOMDuK0ZspbhzjeB096oPctDp7yfMWRc4qnaa1HfWivGSrEe&#10;uMGqpryKUEtbmvpV4+0rMhU5+WtEylfmjYbsdDXIQ3xjuW3vx9a047jzHx5gyRwM0SjqaLTc0rlx&#10;cnaw2HvUYtcBcMWx3p0DrjbKM5GMmpIQyt5ZOR2NNNEy1KtzDJgMnUdBT7S7l81T1AHIxVibKthh&#10;lTVXEcUo2ZPPOac4xcSepqxXTNyOnpTHtbK6ZZXi2yZ4YGqCsrXOVbaVHfuKvxxsUDDoeorFLl2Y&#10;pa6FK+snt51KKSnqtU2mMMm1utdRE+0bZFJGOtZmqae0jieHbgdsVLepUdDOjkguleGQjdjj1+tY&#10;lzdtYBt7EYcAE9DntWtJCsc21wVY8ZBp99pdnqVt9nkbr0I9fWuyk425WDk+iI9LvDKcsAMqMY9a&#10;ux3TMSsgHHtWXbWb2zLCWZWT5c+tWWnVJfLkxkjr61osKmSqjRdilRxhTyDV6INbqZkbJxyK59x9&#10;nPnpI20nirtrds1t1wc1zTwslLQpVE9yxf2MbIL2GMqc5cDgGsKHXbSPUjbSk7WfAJHKH0rqLKf9&#10;0qsMq3HPauf8W2Nvb3cV0tuCGPzEDv61rGkpaPcV7K6N21mW4UhPwPetG2mZUKn1xzXOaJqUNwZP&#10;s4VWjXBHv61u2cvnKu8AMfeuOej1RrF9Rl2rRzJIVyrHGM1YRxgYNVNRaZJMdvSi1mc7flyBSknY&#10;baTNCY/Lg9/Sq+8fdAqV5ocAO3NMl2eSZV5xUjvcjcYPcVLEq55HPrVWOXzGOOtWYzzRcFZiajps&#10;OoWrwXEYcEcexrxbxNZwWGsvBe8LG3C+1e7xTKqDgHBri/id4Qg8QRnUrUhLtB8wH8QrooVeR2ZF&#10;SCcb2OO0nxJZxskMaKEGBkjiuiuLi3uFjmVRyMEivKf+PS4exuI2Vh149K9G0SS2n01FOD0xWk0j&#10;KFRW5UjYtYdrLIjtt9OxrQDH7O/y59h3qCy8vYEBGMdCatlfLTcp+U8Eelc/UuLZDF904GDUihim&#10;BUe9VRgcHPQ1UivvLba79TgVLWpormnbuUc9DVyS6aGIPtyuaxvtG1t6noas3DbrENyV6jmhW5hu&#10;yNG5a3ntGmVRu254HSvK/E99JcXDQglQHrvtLmYSBSSQfWuK8dWi2mqPJt2qfmz611Ul7xKleNkV&#10;tKuRbWrxyKWXHXPSmWF+LiWSML8qkgHHeueg1SOSYx7iVzjOa0bXCt+54xzxXRJ6pIl3sdV9iW50&#10;0r047etZscTwYt92QBzntUtvqGYNigow9DTLR1kkPmc5OM1NWKtcm7Vh1npour8LvVAOVz/EfSrO&#10;t6Fb+UzeSA3sOtJPG8QXy85Bzn0qeO9mkhIkbcOgJrCKfQFGN9dzzqWFob0W7E9Tg/0rtNDtp4YY&#10;5EcgY5XNQapp1pezRzRsocHqD0rWmjNrDGsUikMP4TVOKaHaXN5GgBcPH+7fge/f3qIW0txcos0e&#10;RnJIHBqbTrW4W3DeZx1ANXIpJ1YYXoRyK53PQJe8iWKxihulZRhGG1wece4q68KrGylug4f1q2jK&#10;8AZgOnPFMeNjGfK5Pp2NHtnazJjTs9DnVR5NSeKRt8brgDGOfSuRvtFW08Qm3OEE33GxxXb+S/2x&#10;HETqFPIq/qOgx6kImVtksTB0J9fStVW95NETTex5P/ZL2eryvIpGxiQoPWr9jceXI25fmPWur1jS&#10;pptddJo2icIoBJwDxVSfQXgj3MoD9R6EfWuqrOf2UZxsV4AtwFlEe3HY96vW7Qyq0e/kHBGeaxZ9&#10;Sm098NbmVF6p0NY9nrTXl7ILeN4lLFVLYrmUXLc0fL3PV/Dn2XTZXaNUTeAGy2STVL4ga7daRb/a&#10;7KGOTJAVv7p9xVXw9pc1zpcskwdZeNhHGfeszVf7R1CyfTblIxCkvE23lsdK9CmoRjcxjNRWiM7w&#10;/wCLGu7zfqSIvzfOwFdDrup6VJ5Qt5QxcDJA+6K4iHw40N/5QmKxs3389PWui8XxWfhvSLTTztmn&#10;mXzH6bkXtz6mtKbjPoKFRybVi3JqDWVqJrSZQcgAjoKu6r4jaTSk2tmXb81cNF519Yxww5VA/Unh&#10;q0bO0mhhQTAsvTPX8DWMqUU7mqrcmiNHRtWMqPHIBy3AHGKfd3FmZdoCh++OfwrnbqO7W+eG1VmZ&#10;xuXHeo5bj7LIgvAyzZ+6OeaqLV9CPap6Pc6C7WAhfLOW9q5vx++onTxa2rAow5JH3WrftLq1WUSb&#10;iGPZhnJ9KluLdroMJIBHk/XitnTT1Ku47HkmnStZQ+XOWA9Qe9WLOa2nuNs7ljjIBXNdvfeH9Okk&#10;aaRQF53AdM1k2mk2Yulay2H5s8tnFKyZm3JGr4caHmdYxvUcADkfWuw0D7KsZ1TUIzHGg3DcOo7C&#10;sHT1tW1kW8KhmyFfyjkA+9dH4v0m/ns0i07DwL989Oe5xUOMXoUnbcRtSe/1CO92rHFkFVUcAeld&#10;KnkSxlm28jrXLaPo7W+loZJMsvVV7e9W4b5YJzCzjGOK46tN3ujppSTWxuWWyCZm8zI7Cla1tJpj&#10;JIoJPXNYy3kcRzv4J6mtG0l85iO36Vzyiy+VNalw6fCIG2ruH6isKTetyyMflzwTXR27SKuGyQet&#10;Z+t2fnRAoCrg5BAq6fu/EKStqhlgkkS53g59TU4ZZJyhYYx1z3qksErRgMCSB245otbK485nO4cg&#10;isqk7hdJFvUba0ktts6BgBx9a5SS10y1ZpfJBD5DcZrqJg4IWQHb71jXkUDMyOuV7AVmnpYl04PW&#10;xm2VvC6lolCn+E4p6Q+aP3mAeh+taFnbpCMpkAnnioH8uORucDPFCVylExL7S5o5PNQlkJyeOlWt&#10;OeRSAxP/ANatK1kSQtg5x78Gql/5UUbyQn5h1X09aNtA1Wxq3ardaa0IwSR8pB6msbRoglwpb7w+&#10;XOO/rTdJ1iOWPajNgDow5zRBqMMd9uxjJ5GOtKSkyt7Ms65d3FnKBGCFXr71S03X5jO42EAEYyet&#10;T+K9SgFknyrJn7uDzg9j7Vx4nuryQrHGIlQjGB1ojG6JnU5D0CbVoJQA6Dce/qaZp+oJ9o2hdh9O&#10;v61ziTMEXepH05rWsVjaRZA3zYweeDTjAzU+Z3sdUz+dGvQjvkUt5odjf24EkYyOgFVIJDs29cVY&#10;gvHW6C5IBHI7U6lJx1Q5wjLcwm8Ivb6iJIRiJeRjuK0vIWFQCoA9K24rrBKsw4PQ1jeKN4i32/ft&#10;WanJszjS9ndkFutt9r2FME9cfzrM8T3UNqFWL5j2571NoEcxuY55jgjIK+1VvEOmNcXReMlueOOB&#10;Xcot09RcyWsUSaDPJIm4n8K2yTGN2RgjrXGNeLYSiIuFx1BPepZteaVfLjbd7elc6pNHYrNXZ0Qu&#10;o/MJc5XtVXUr1Nji33Fh1rJga6kj3sGxnnirtudy5dAB796E+5nzJ7GRDdyC6/fZO717Vv24jYBy&#10;oBx+dYVxFm9GVbapyDitNLksnToOp70nMuCvuTt5PmfKoHuKzb26eS4MTNuA4AHQ05JGacQ+p5Jq&#10;jqSmB3Yt06ms1LUU5W2NjTpGXG4nGO9acN6sbCJG+ZvSuNtNRymxHyenWrUV1Ikm9AS3Y9a1eurK&#10;UkdrZxssqzO2W7e1dTYXAeMY5z1+ted6dqMszfvi2eODXU6PdMOc5XNPoUrdDV1TTLa9iZXQbscG&#10;uM1LSLuzdmt+q8gHjNdhdXhXGB196GEd5bDdyQDgj+VZufKQ6et0ea393eNEsIAVj1zzg+1bWiw3&#10;VtYGa4Kkkdup/CuX8f3l3Y3Re3dIwpPbrVXQfFV3Iojn2lSOavWSuiNJvc6mLWJFvMbSADXV290k&#10;9um5wDivOrS7F1ccjGT1FdDbeYoX96No6ZOKuMOjCF1ozVvdUFoDuK7V4yTXKeItUspo2kU7nPSp&#10;tb2XCMvnA9iDXNXGnoq7nnCg9MjpWtOhcU21pY6HwvbK6LNdTlVJyuGx2rY1mzt7pUAmUkA4APFc&#10;dp8ieWqCXkds9asSagYJk24HbOaqT5WRKzVrGNqUl1ZX4jbcELcL6VoSW1zJAsy8irWpWLam6OMh&#10;/wC8K1YNOuIbIR4LYGOnSm5RauKPMk0znrGa6juAvzAD+ddTC00kaHd9cdTVKx0u6luhvjx2HHb1&#10;ro7SwWEAO/IPIPaueckXCTaIobOSWL5uPrVW500swVWwxPQCuki8tVx0qWOBOWCg1CbLcWck+hTF&#10;eMjjoTWNqHhxhIJGZj7+/wBK9GkTBGahuLUSRngZx6da6ITcTKdO+x5Lqml/ZY9wJOOcgdarL5sT&#10;boV3Er610XisSLN9miBBbqB2qjZQLar5c3708kHFb066lOxmlbqcudauE1FbcAhWbB9jWompyeaI&#10;ZGye2T0qSDS1udVmnihKKFPUd6intrJZS0hIdfSuiYU5yluaVnq8sMnlrcEZPG2tW91G4bT3Jcsc&#10;cVy0el3t1IptkKr13McCuutLVLXTCl2Q0oHLdq5qiR0KbacTnrKTM7SSdfQ9q03udqBo23ccYNc1&#10;qcrC4byydoOVxWcdYuIXPmZwOmKyuzGDsrHUvdXUlwu5vlB4HeqOrSzSEbGOVPUGstNTeeFmXKmk&#10;0+/mEp8xiTnp7VcZN6M0lG+jZOYr2d1XDY+tdVoOi4AklQtxjNZ9rqduyBWj2v8AzrodI1ITDbjj&#10;joKirJpWRVOmm9WXZbOJYQgXGBx7U3TLMrN3I/KrfmIwHI+lO85ImTJ4zXPFvqVKimyhq08lo5Uc&#10;YOPapLHU2C5cfjTfEMQuo/MjwT396w47jym8o5yOvtVW59zO7g+VnZW995uCuBkZqy7KI9xb8q5a&#10;1vlXOxs+lacUs9ztjjBIz1qZQUTS6aLqzq5Kbjx2NGVY+1Mt9PuEY78Zq00KKPunP61NkCYsDEcA&#10;8e1W9/Aw1VoIx71Z8jJ4Y9KzcSkyG/kaSHhhwPSualVlmJI78cV00to+PvdfSsvULNsF1U4FVETk&#10;tzLzke2KjHLEDGDUsJ3tsZcUxojF83XmlKxSkjKvpkW4KMrYz3NWI2TytyvgVS1CLznJDc5zUTOL&#10;e3ZSxYnp7Vm1cjm3LiTiOXOSRnnmtCSVJLclQpyOtcFLe3BusiVgnQVvQ6lP5AU4yKbg0JSjKJow&#10;wIBuZQB3AGK1bHBX5OPXmsK21NHk8p+/HWpbi+azlUxFmBPPHSs5QbC1jqYmbZnHBpInJkqnaXy3&#10;EQZXGcc4p8VzH5uGfJ96x5dQs07GnAwLkE9uKbdXMcHHPNZv2rEwK1U1OUuQ3PWjk1HdWN1bpZRt&#10;3AehzWLqMhhnLKVbNUluJNnykhv51nz3NwpBbkA963pw5WDszcsrpWkU5xmtkSxsmZCvTvXIQzjy&#10;ty43Z6D1qzCLokTSzFh12gVu9y0ujNK5dBIdp4qrcSHbwwx7CoZGyTk81Huwce1JMrlsXrecgAHO&#10;O4q9A0bLnj3zWPG5Ljv7VZywQ4zTWjLdrD7sbGLL9OtZ1xdICPm2+9VtZvjbJ8zce5rkb/WvtDvF&#10;C6sRwcV1RRzuSidfPrVrAo8ybnpXL6x4is23pHMCzdVNYcui6hqEodZ32gdM4H5Vf0Tw4jz5uFPm&#10;A46U24oh1HLRI47XPtc1wZFDFDnkVVtbK5uCqsGwa9Vu/DsIiIWM7j1ORzUVho8UbH9zyOjDvT9v&#10;ZGUacr2bPP00R7VlkYHGeldPoVz+9SNV6HoDWl4i0mcWv7iNgCOaxNLhms7tGdSBn5simqnOtTek&#10;1GXKbkMJkjzu4XpVO6i2sdw7HmgXUkIwpHvT/Ma5hlUpgHAz6V02sSpI5TXbXU5xutflCH5Sh7e9&#10;O0vUNUjit47qBmdW+dh6D1roo1CuI19ODWvoNuk+VuFXAJPNTWlHl1M3dswrO/nuFmuLeNQTztcc&#10;1snVpooIfMyGPQLXR6Xp9jBcEOgIPoOMVoJpeltJ91ST0z0rzZTV9DWMZ7nLm5vJ1LeUcSLwduDS&#10;wl7ZvnByTnmu3hiso8L5aZ6Hiku9L064AKtsbse2annb3Q2qj+I52zun8wMrBvUZ5rYhm3x5PBqm&#10;dCaC5VkmjAY9cdfetoaXiEt5gLY6DvVySewRm+bYbYzbZPvcDk5rQmt7S/TZICrEY+XvWPFHJDMy&#10;sOtLFeSRXADKQu4cGueUZJ6GvOjL1HStW0zUBLDG81tn+Efd96g1SSV5gwj5X5WDV3ltcRySqvVS&#10;M81y3ie1+xXbyAqFkweegraliHezF7O92jMjiumtHkhZVwO9c5od9eWfiD7QCxhJww989a7Oyuku&#10;dM2Lt3k/MB0rF1WzisZUcgDIzx0zW61ujFxco2Rv6pcfbpYmRRuYDB9qo3Vvb216LiZxv4CqRXIX&#10;HiZ4boxwfLtGACckVWh1y81LVEa5LbFB5z1NOFKRcnGK99nWC9N5qHkRkBBkE+h9Ku2+m3kEDGB4&#10;95bdkkc+1cfpuoxW+qs8jgo55B9a7mO4LwCS3BOB/e49q0nBrQxvzSNK2vNn/HxECCu1qqz6XbtK&#10;bixOwuQSGPHvVGGW8ljKyRHPXJrRs/PZI0BZecDIpxfLoW3Fqxm6rZTQ/vYkZ2x8yqM1Y0O6S5sT&#10;KuM9MEcjFbTLIHEc0YIxndWXBZw2JlnXaytJ07gn+daT5HG/Uy96+hoT3TKkTYLMCM1oRXe4ZCnj&#10;GR3rKE1tdJtR9jrk8jFaFuT9nXJVuOorikkXdplySRJI9wOPbvVQNGx5yGFSeVGx2j7x96aseJAu&#10;aSuMdxGhZfmPpjqKtw3G0oIzgNjIqq67JR8w24/GmTT4nXCjHrSkjWK0NjzGJ6/X6VYt7hcngH6V&#10;nQsWj3qDz270udp3CsbXDlLd/ZQ3MbSKCrjnjvWFHJJbkMyYIOSCO1dBaz5baTlT0qrr1g0sfmQL&#10;8/pSUncJIp3MMd0Vk3EFxmsy9s54ZhK5Mig84FaViwjCRSDlRxmrHneZdiM7duOlejRxD2ZlKnzK&#10;5kp80TpsyrHO0jv6inm2kjg85OV+lV9fuo7G/hP3YycN6Vp2F8rLuT5oenI7V0VarirkcmtmS2Uo&#10;aFdy9Oo96vXMSXlo0bJuJ6CqMPlFxtXKsc8HiryuscgdG247ZrzZV5c3MjSMbaHDvp9/pUsphj3B&#10;zg49K6HR7krCv0HHvWvcbZ3LOqkEfNXPyRtbXuF5iJ4PpRUn7XWxHI4bM1bqeR079eKW2uRtORz3&#10;qGNpPlLYGPWkut2A8SjPfFZxNbX1LTMsoZgcY7VNbSCSJk796zI244OfarVo22bd2I70SY3YGW4i&#10;n4CkZ6CrMkj5JVTx1ps6NkOppDMQpz6Y6UR1BXvYSK/jnGEYgg9CKtxfaNwGAymsIp5R359619O1&#10;SLyxE+Mip2K12OG+JHh5bU/2lbwqxbhsLWPos/8Ao3lPGQfp1r1rUDb3tp5cihlPPNcjrmipBbST&#10;WcShgM4qoz2uc0qbU7x2MezupXuVjViO34V0UkjQwnzH4HXNed2t5ef2kGKmLafmGPzFb8mrC4Xy&#10;y+7aM9c5reVmy4Ti3dM1Zb+J7ZxGQWHIA61zt3qqJhnGMmq2n6nCx2gfOGwwzireuWlvPCrQY3nk&#10;jHeotrqP2r6GtpVx9og8zcGBFdDZKXtQjYK9h/SvJ9GvrzS76W2kY+UTkgn+Ven6NcbrNJN2RgEE&#10;1MlbYfOpGlDZqpyoAGc81xfxSjmu7AxxI3mE4BrsIrl53CrnPpVPxbYz3GltJboGmTlcetXRqOMh&#10;6LY8Mg0ie0IDMQeuQK0LN7i2J25K/nWtd6bqhkLTQhdvYnkUkCxGwkd1Kvn9K73bczhZuyZnHVmc&#10;tHCv708Y96vQXNwlrtlwrg8n/CszR7D7Vqm6HJYMDx/Wui8RQGG6gby22qgLqfX/AAqajsiVJuXo&#10;XNG1CaeNxMoJXocdasX8MlxGIocqpOScVkx38Uce6OM8jnjpWvpsy3RjdZDgDnB9a4YVWmzdNW3M&#10;+20+SG5UNM31xkj8KLxLg3YiDcgj7vQmuohhttwkCgH+KrE1lZiRJwqhgMcHrVOuQ4S1SG2Mkq2C&#10;714A4qSB23ggZHpViF4xHt2gg9qcjW38Mexs84Oc1zJ6l8jsWTMfLA9RU9g77NrZJzxmnwQw3MAY&#10;HDY9OlNYCPDbugx9a29nde6TJyRp21upILqpNMuh9muBIi/KfQcZqCC8GADkZ4zUk7kqOpBqYU2p&#10;XKSTMvXYpr66tpEkVecMG4BAqrfXkcEn2Xf5pI6elZ+s6w0OpJDLxBn5sHlfekgtVS7a8uPmz90t&#10;3FetCSaOdpJmP4pgEMBm2FoyCQSc7D6E1xFhdxrPtTB/2VHOa7fxF9qa486Fz5EilZosZDL24rjb&#10;i2tbW+S4hYtFIcqcYx6g1FSEb+ZEvI9T8L310ugos2fLx8knr7H0qpdXwkJRMYB7etc1/bDafap5&#10;TqEf7wY8H3+ta+jmz1S1aaGXkDkBuQfpWiXMrD5bIW8MJiWUsE28kt0FcPqOorqV5O0k5mkyfm9R&#10;Wp4vtL4WxtZOQTw4JBP0rno9Jnsbfzt25CPWtKS5fdYrxtZI3U1aHT7RYYdu8joKafE3ljEikIep&#10;rk9RbyWjmYtsP3StaFlp/wDbSmOFsnHQ960cUDkorY66w8Q2P2iOSNVY+veq2tx/29qov8mIKoXa&#10;vGAO/wBa59PDOqaIvnXCMEByme4rQbUv3cflKGJHzhf6VipRjKxMXCotNCRreSC6EcJO4Dk5rsNG&#10;M32RReYYYxkDGK80u9fEEzNGxYg9T1xW/o3imXUrIwtEI8EA8feNaRbuVyWe5097bQzK1vFgIx5N&#10;U7aKOzkEMNrG+ejoe/0qLVrmW4gWSP8AdsBgovQmsXSbnUI75nmBVN2WAPSoqPlK91HY6Jb21vey&#10;XNxZuk5GUaJcEn1qz/bOoWltKItrluB5q8r7GqNnqyzrtLAkLksKT+1It+2RN3OC2OlYqq+iLUVH&#10;W5mvrF1ZW0k0ks2xuqIf1Ap3hzVbTUyVmmy+75H6ZPoa0te02G501Ly36Y6xjPPofTNec3lleWdw&#10;08MbJvOSmO+aLtx94JVErJnp10YxjacY6itXRbpBbjk7xXnOmeJI5oVtbgOswHG/Iz+NdF4dN5NO&#10;cRsik8N1BrjqRi9bl80YnotlOrAB+DVotDIMADOOKxUt2VFG87/X3pzTXFmys2GQ9+1Q9i73Lkqr&#10;Fhl6Z5o8/aobPHaoUmEsZJBGali8txsPFQ0gtbYbLIlwpPWqV9ZW00e5lw4HUGtKO1UZAbNVtWgZ&#10;LXcmSwoVhPzRk2kKKsqL82Ox7Vga2k8cwdFZoicY9DXQ2StGxlOQhHzVJcWkNygYYBJ5Ap86TJd3&#10;HQ5jS7qMN5Rx83APpVm5sDGTIhJUgk46mrF3okMV0t1b9eNwpviDUoNJtFaZsFxlQeKhJTlZBC7V&#10;mcJc3cUd7J9lysyPjd2JHUGoNV123ljS5ilMb9+fzrC17XdOm1GR7L5JiSZAORmuHvNSlF/KWJ8s&#10;sePeu5YZJiXup3O/j8TwtqDXFwgdMbNmTtI9R6VPFri+Z/o+1RndgcjFeeCYzXEcMbF2fgBea7Oy&#10;8F6y+mR3Uas6nof6VMqMVuc866jozs7C/We18x9oOOma09K3GcMJflyMKB0rirDStfiVUjtXYjrk&#10;Gu68M6BrEXlyXG1UcfMvcH1pexstAjiIS2OhtpFHDtkkckd6s7VK742yR0qqmi3LXO5pAAOmDV6G&#10;wkRmxkRnsO/vVqjJ6M1512M9dQxLtDAkdfXNXYZhcY81Pl9SKfPptvFKHiTJIqrKty7NFbJtbpz0&#10;FDw7hISq9yjqt8ttJ5cLKWXBwO4qza30MsbLnkjFZ0vhq/hka6kkaUP1z2+lVVtbq3lY+UwPrWin&#10;C1kTGsr7HM/EmwuZJBcWZbORnbWf4Wm+yMWu1YsOSGr0i209ro+Zcp8p/hFZfijw6VhM9rGCmOQB&#10;0rLyZV3GXMtgsdQiuPuYA7e9aCugTI9Oa5LQl8u4SObcgPUe9dJd27BNwJ2hetZ8ibNudNcyRakh&#10;WSMeXg+9VpIvL/dgD6Umk3eE2t0/vVHrFwtqhunbanYmsJ0XcuOupEke6baqkn2qlrVnOzHcrSM/&#10;3VH9a3PC99aMd7FTI/zA1s3T2ePMG0vn0pUoe/qZVacrHl1rpOrveFVtyFz9Oa6/RbSSEMJo8v8A&#10;ToK20lAm3bV25zkDrW5Y/Z5hwqnjnitq172sZQjNLc5CHDzMdu3sKvWF5JHJ5LKcjjFaWq6Os8X+&#10;iv5eGycDrVQaeLSHd5gzj8qLJo0hN32L0ty7qu09ByCKs6bI4POQP61iw3Kt8xO4DrWrYyr0yCtc&#10;8o6HUmUfFXh+HU7Z2C5JB/A15VrNiNJl8sYAXP1r3dBuAXsa888ceFpLh3lU7txOMelb4dqLszlr&#10;R5HzpHCWfiq3sQdm3f3PX9KrzfEDfcbXZVXHr1rN13wbdW8bNAj7nJ5ArmNP8NSwaisl78qhs/N0&#10;zXoRjFu4o4x/Ckd9L4qknxIFODg1S1XVrie3/cljnnjrmtXTNMs5oAsYyVxz/OqmtQW+ngtjAz1N&#10;NyWxUpVHuQ+HZrjaTITz71eu71ll2sSAQDWJaahDHlg6nvtzio7nUkuJkjRC4zztNcbTuD0ijvfC&#10;mrSTXK23JP8ACR/KvRLW3kMSu3BPavPfBsthaFSqhpO7Hk13FvqqswXecHt6VjJu5tGLa1LqyOH2&#10;7cCpAo3Atxmqc2owwjeyrx1Gao2+uLeSfKFWLdwc8/hWT01YKJuvbyYzHyv15qaDzEQbs4qCzv1G&#10;QqEr2NX0vIgM7effrWkZaD5WmMdiRuAz7ViX+rTQylVjfZ0JxXQpPDJjKhTUctjFNuOwYPXjrVKR&#10;MuZbHI3EMF0fMPLseCRV638PmZN5YDA4GM1bvdOaEIYl+UVb064aEYbp/KtYxS94ytGejMu40VbH&#10;TpQnfJyVryjW57H+0mVsbs8nPFe430sd1E0RYAY5Oa8813wTZ3d21xlByTwela/WDnnGVOSsroqa&#10;TfxtGsEJyf61f1B5PKAddx6HBqPStJt7AfeJZfUU+8jZnO1uKTmrXR0KrzI56e03sWwVGfSqGoaY&#10;swDJGM4wa6rfaMqiVgp784qnPJaLOMOCucHmsFO7L9ndGFomkrDcbZlDDPQ1v2ul6e0/LBsf3ew9&#10;KljjhZPMiZWHrTbZo0lJ+Uk1THGmtmjSt9M0+FSY7cEnPJ61Z2Q20YWONVJ7gc1QiuCJMFiDnpVi&#10;6lJjB3DGORWUkaKKjsJJMcn5iD2xVDVbqRYdvmuMDk5qG4vlt369R6Z//VTLdZNRkw2RHjrVRjYT&#10;emhZ8L30k8hjbmPPBJrR1jS4ZIGnUBGXk81UjtPsuPs7AHH3sVOtxL5LpO5O7170S30IaUo+9uY9&#10;nH5dwY/OAGegH6V2GkypHEoUHPua5WO3Bn8zpk1uWTBQozyfSqnaxNO50sF1uOGHtU0zBl3YrJjk&#10;baDnr61aikzhd1ZpFyTZKx7037esfDZwKemDw3rUU9mr4bPFNpE3cSyl3vA7+tSfu5V2sMe9VbaE&#10;RggkH1IqdRHnO4/nUOKHdMhk0u23bk+93NQ3WlCSPCdR0rQTHXPFPb5Qec1ny6hyq2hxVzo8yTN8&#10;p255qvc6C04Xb1A4NdySH+8B+VGxAMqopWI9k2rXOBsvCsasXkzn0xxVfVvD7LzGWC969DZFx0x7&#10;VXvLFZ4iucZp3ZEqFloeUpZyW9xnduK1bfzZAEZWPNb95o0kcjsy5BP5VHY2Drj5AfQVV7kQk2rD&#10;dHtZo0GB8uc81oG1VnL5OfftUsAaNdrKB9BUwCMpDAgnuKn2ep0JXQlvZgws2ckioZ7UqgzlvbFX&#10;IGVU255p6MC+361m42Y/Z9jChhV5CGwvsaszaXFND94biOKk1G1JbdGdvPOBVRLiWGQqWbIq1G+w&#10;rLZmfHpc9rcjzH+XP93mtQxEwlVfjHU1qQKtzDuY8+hrJv5lt5TFknrQlcpK2jZizfa4bn5m3JnN&#10;Ww2/BUfhU2FkTIJLVDCHjnK7Dz/KmkkU04rVlS6vjauGYnj9auaZq9tcrt3KHz06VU1yxkuo/kTN&#10;ZVv4fbyCyyuGIycHpW8eRozhiHezRL40mjnjaNGyQMHFc3p+neUhLD5uvNdRbeHb7fk8+nPWriaR&#10;NFgSQ49TmhTSI0cuYzNHk8kBZOMVpKU5kRsf1q/Ho1rcqSoIb0z1qjqGntYRHYCFUUlOLY/aNP3k&#10;I14+fuhqntpUJDYO41ylpqjPdPFJ8pzgVt2bSEjgkY7Vty6m0ZXXMb0nltbHIyK5rVzbbDkAMvTF&#10;bIdli75xXEeIrt45pIjIQeelaQpJowqVUmWbzSZ96hfQcitCx090by5MKoHzZPWrdzO/2WNo2GcZ&#10;BPNNSSaeI5ZSenHWt2m0Ry6lLV7KCCzNxExJT+HFYWkavtvCZMrzxzW817Hh7S5j+Tuc1gSWVq97&#10;ItuFTLfLzWc1zRsX0ujtdNvre4lIiOdyg8nkVdnm/wBGeZG5j68964Oxa802ZmZGcK3OOcj0rZv7&#10;9tNtXedSqSjucVyxw8uYuFZXsadvqVxIRKi5bOCua6aKVZEXapVtvX3rgNLvZHjheJco5zwK6e2v&#10;JAhJzgetTVjZ2LjK73OhRfNTa3JBqVvOWAeVlinas/T7pWkUFh83XNXIZ5obll3Fkzz3zXO52LLc&#10;Wy6j3sNrjj6VVurbbtYKThgTViRwvzJxnrU0MoZMkjkc0vaEtXEQqrqyr0rJ8c6fLq2iv5JAdBux&#10;nnFbCJFKpCY3fWlSCRrSVJEO7acD1qF8SZUXys8f8Ga8tjfNp9xknnr7dad4516SS1ka2wSo6/Ss&#10;zxFo14mrTy+S8IDZz0yPY1g3t1HbxPC+52weB3r1IqzTIhJQk0Z3he5uL/VmkuCQrcGu3RoLPULe&#10;0hSG4ifqxHK/WvNIb9re4IBI57HBrb8O3jm5+1GY5HUN0ruiupxTV231PR9W0y3kiWX5E3DaO3Na&#10;nhS3u7NlRnDQBcqS2fwrz3VfFsd15dnFneDjg8E10XgvxC+57HUNyu5BiJ6ED3qcQnyaBKKTWup6&#10;hp7q5KSKm7rx1FXmEDA7UUMPSufsZPOXzLZThRyw5rSjkLLuUtkdfrXla3N1YvruaJt44xWbqdqk&#10;mxkbBU5OO4qybjzAqh8Hviqc0cw+aPPX1q0+pdlYiubEh0eJiVIAORyKsQsYoli469RT8u0JUN85&#10;pLE7k2yANz2HQ0tyGiWS6hx8sirKvKg+tRfbn2q8qHnutNurCKSX7Qoy+OlZkjXMcgjjVlVuisKF&#10;oJycTo4pVkQfOG44qqzfvSu7JHb0pum2skSh24HcCpZos3JYDkioLjO6LC3LD5eg9BVtnCr83IIr&#10;JjjkSYKzfKTxmrNxcPHEd0eMDqOlZWuaqVzUs/uqM5Ga2IWUJ1B9q5qOb92jI3P8q2rW58yENxn2&#10;rKQNXItYsVkiMsKfOAeB3riIL64GqlPmUI2CCa9GLrwOSKx9d0K3uYXuIQI5sZyB1NdGHnFOzMp8&#10;3LaJyvjaymvdFke3BMw+ZfrUfgS4ml0iP7YoWYDawGfzrR3OoFnOCrMpwaztPhl0y6ZZW/dE8AdB&#10;XqV4OdKyOa75kzqrSQRDau047GrEkaSMsiHDHqOxrLktp/LFxbsCGGQc1PYtMpWOXeS3IJ55rx1G&#10;0rM6m1YkF7AZng3fMpwRiqF6yrIBxjripruwZ7vzozhzwwPeqmsWs0YikUEZ+U98VTjyuxKlqyws&#10;+7KN0PSnKZFj+UnB/I1RiLLEVbk9s9afJeSRw+XtI447ihRLjIuxZOeKnjfgg8Ec1n2M3mrkZUn1&#10;q9CNsyB8Anj60rIe70LsEyyAqeO+ajuGW4QoMrgdRxTTEI2LLwKhMixNnsTkmhe6Jsg+zNFGVZs+&#10;lVTG+/apJNX7yZfLzuXaBzTLVYmjM0chOB0NS5EMdbPOlsI5N3A4zU1rJLJhGHy9CKjsb+GcNGcb&#10;l654rTsPIe2LJgVm2PW1jivGWkKu+e0jAY8ntzXmA1g6XrIjviyBjgkA/Ka99v7NbqNl715x4r8N&#10;2yy+bNbh3X730rtw/LJWZlJNbI5TzIJp5LizbMcnoa1NPvfss6Gc5jyMjOce9VJdBaEG4sZTGh6o&#10;ei1DZaZcX0hSe52c9VbvWk6LZCstTq5rexvnLFlbP3WFWNNnuLSLyeqDtnOKy7TSxY43TiRsdc0+&#10;O8lt7wRycow+Rx2+tZ+ynE0i+tjd07VvLL3BYlQcMp4IrobLWobqLK4HrnpXN/ZYmgDMY8Sg596x&#10;bV7m1kf7OzSR59OlZ6dSlPl3R2OuQR3wElsqk4+ZfWuMaxbzXTYRzg8f0rW0zVZYQZJIznOMDuKs&#10;X/7qeO/hCuJBk46VcatlYrmXQydLtV0+4YrHtDHJcDGaglWXUQVmYs2eGA610N5PBNZs+1UYjbiq&#10;cNh50GYCFwOMVuq3u6i5bbEaeEbldMeSdsKBkYwDmsCxvo7W9FoBtfO0qfUVfuI76SSS3lvJFCno&#10;W7VmSw2Ud3ExGHQ5JzWUuS2hm4tfCjpza3rYaPKxvjvgirtrZuoDSTf/AFqoWmtqWVQQ6dCpPX3q&#10;/wDbIyQGIIYcYPIrnd7HRZrdl0QqMMrHrzzSSzKp6DaKgVvlG1if6VI9xCqYk2nPBosXCSL1rMZ1&#10;Xy+M8cdqRJbmOXypo2YE/KwqK2uoIFG3HrThqpmvPLeI4HAPt6U6dRxegprmWrLL3iebtVcN9OM1&#10;Ot8FQeZjB7io1uLcsA0eB61I62V0DErjd27c1vCpd6ozlB9DH17Tobi3a4QgN1yev4VSjvoZNMFp&#10;KwEsZ+UnuKtagzWzeU7Hbke+K5zUoYzKXWba/OAG7V0U2crTjLY0dSfy7AvEwZyMEe3euOuoUjZE&#10;ZDsOW3H+E+tb0E+y1Ek03AGMHr9KqJcx3E/kwWysZPlUMN34j0rTmjuaSTsYniiCVjBHBwqx7unc&#10;96b4LuLm21mGOV2CMwPJwM12nhvRWtL5JNQG9OhjcZAFaOp6HpsVzvs9vzHJUDpUyxG1ibSlrYzv&#10;FVt/aVwht5GWNMAqG796wNekt/si2ayKCBgt0FdJOp06GV5FJVwRx2PauB1LQ9S3+fI/B5IOePSu&#10;jn6j03ZgWtpI1+1rNN8pO4HOVHFekfBfR1uPFSHa7RQckj7v0rzKz0u6GoSMEYLu7DOfwr6B+H+n&#10;N4b8D3ms3bYcRlxn+9jgVUZqckkclSSlJRRwvxY8ZTal4kuLGCFUtLNjGv8AtEdSa5ppYbjT5Gs1&#10;Bn28cd6wLq6aSSe6mkJeRyzfU1teF9kfMyH5+Vqa1Lmnc3UtTmJrG5muATvSTpkDufWup8PmTQbF&#10;5rhDcMw+ULxk1pSWKzTFkAPOetVLzdBIyNGMdFye9JvlYX6yLGk6tfmVilqkqucfZ35x9D1rpNUi&#10;h+0xQpOiyzR7ljb5X6cj35rL0+S20rSDdyohlOSg9W9fwqlonh6/8XST3jzu5j6EHJJqefmdpBzO&#10;KuxumLcWerTqS5V/vI3Y+tdLEgkAdU4A5PpWDaW89tqJt5y87R/df+IY659a6jQGDuYjlATyjD9Q&#10;f6VE6qWiBDtOF7K72ybvIYcqOMnsa110SO+iPmxc42sMdDVmxaC2iZX2qwyBmrenXSlCFbqe1cE5&#10;z11L5ebcwk8IWqglok3Z4yK6jS7WGC1WEom0H+7zmo5ZpFU7SD9adCzyQnauJOuK5mmzohQjHUsy&#10;xDrGciopW8weXInA71U+1NAd3oec1M2oW0gAyAT1Gav3i+R9C1bxRi3KqMgd6pPOsLnLfX2q9FKk&#10;NsWQ7lY55rK11jIolg2g9waIsSVkWre7PndT1q/LIjw7XwAfWsnTsCBWkx0z7irU7oyALjj9Kdh3&#10;uRTwRom4HaM849Khg+TduU49RVnKtGUZsZpl4qxWJxyfXNJK7sQo6nMeIr6aMO9s2WU9M4ryvxp4&#10;huLtDHJITtzlSen0r1G9s4dQt22Sqky5BUNzXlPivwXfTXzLDIwBO7IPWumGHtqzGtNwW2hxGlqb&#10;zVPKj5kyc+49a7rTvh+dUSR2O0sNy7umaveHPh1NYyw6jFI7ZIDDHIr0my0uS3KkAg4B54GK3nVu&#10;/dZjBqas9Dz/AMGfDmGw8rVLmRWdHIQNz9a9P0fULCGRbJ1VXPy7TwPbFQNGPueYvlsecdjVDVfD&#10;801xFd2pOY+m05FY1JKW7LjBUtbXNfUNWSC6WJbUHJO18fe9jT7TX4p5PKhwkoHKMMA1hqbuNWWS&#10;KQoG4ypyKxdUm1S01JNQis2MQ4PH3h7+9b04Rkr3GqsUdbLqGorqW2OPymYZKHoa37O+WSBYyvz+&#10;nrXPaHrUOoRB2GZI+qHqK3rC4txn5VHzcYPFTKo0bWb1JZo1Uh24XtUatDG+9cdeo71cvPLmgIWQ&#10;A449q5+4WQHYQzZ44NdEK3PF3MpJRZ1MDQXEQ3EMvvUktpbmB2VF4BPA61i2ZlVQPYfjWxbTDZuz&#10;+FeWp8k7o0cVI5hC/wBqaMnHPFbVrbxyQiOcAqc8HvU09pBcN50aLuzzxisq+vJ7W8EJQY9a6VW9&#10;poTBW0kVNY8LxqXntgMdTgc1wt/qF9aztZyYKK3Kn0r0231CSYbXIHauO8T6KZb43sWA2eR604e7&#10;K45x5FeJyl/rC2IUxRsVPVT/AI1i+I9am1CBY49wT+4TnBrptZ0Q3Fibgp5e0fMh55rj0h8q7ikC&#10;NlDyCe1bynFEqcvhJ9AudStGidATH0bNdkl7PdCNodxI6j1q3plrpstp5iYII6L1Fa+lCxWZWWBU&#10;B4yT3rnnP3tCv3luVlqC2eW2RvmTuUI6Gt/TI1WJewx19ayb+68mMeVgnIFXtPuJGgHqOlY1Kkrj&#10;UbF3yzuZVP0qndae8kZjfOGyKtBjjdu5FQpdSC4KSHjtzURrSWonC5g6hYm0kAjOfTinWbSK4VkI&#10;PUGunaGO5CkhWNNaxjVXZgAAOMCtIz5xx5ouxlzXv2dohuIDfeWrN3MstqsgXOe57VwvinW47G/E&#10;bxytluAOOPWum027F5pnyKBnv6VVSlFJSuVz86aIbrT4pkLhQc4yP8K4Hxn4fZX3QLlW+YMB0r0e&#10;BXBOeBVK9ksnjlSbh8DArShNt2OWVFvY888L2M8REjhvvD6Gl8WaX9ptyUByc5A6CukvGSG2JiG0&#10;DpXHa54kXT7dlYEv79DW/I2zouuRRkzkW0WSGRvOdio7nuKgh8mG7KQD94epBrF1zxBc3k7/AL1o&#10;0J+6pxUOi3m2UyMSWB4561p7LS7MVa9kz1HRWdArEkV0lnf+WMFwc85z0rzzTtTmnkVVbaT0A7V0&#10;lmrkhi+fWuaUe50qVtjob+6mubcqrkE9s1V05prYKilhg561Tim2Sbd+QOhq3aTfvQQc561z1KTa&#10;0HzK9zq7C6nWP5u/TNa9rfNt2vgAisewjnuY8AFlGPyrRisblWDbXx9Kzpuysy3NGpbThjy2PStO&#10;C6IA7iudbzIfvKV7VI1wRESGJwO9a3DmRu3siyL8uKyZEk5rOg1OZZRkl1/lWlFdxtgk8etZubMZ&#10;QvqmUL/zoI9x3AevpXF6trl3bXDRBnZT3HH4V6LMI7gYB/AisLVPDUVw27aMVpTmr6nNUlUi9DE0&#10;G7m1JSuCG9+BV6/t2jjxJnPoOtSWVm1ixWNDgeg7VFc3Ml0Tvj6HAPequm9AjUXzORu7V5LsnJ25&#10;7mp7qzKRIFxkjsK0ngX7Sd+Qc/hVuRYFh3NgkdPalycrubwejOVaa5gjI3MCe3tU1hdKZAGznqD7&#10;1Lq0bbjIoXb9OtULaaONx8oHXDHpVuV46G8W72Z06uuF+U5PfrVyKMTJtbpmsG2uC0e+NtwA6VrW&#10;9wVQNxkjmudc19TayYXWmxuc5z6e1OjjFtHwcY6VK05ZdynJ/lWJcXlw90I9pC/1rWKbMZOMDSs7&#10;pri7Cc7R+tdNFYWzxBmUFvUiszR7NWiEuwZ9auXtwbeIDJqKnkK6t7xl6u0UEnyY2j06Vl/bGDfu&#10;yT6VqXey4tCcBmz+VFvp/lJ+8VFxyADk0UoytqQ5tMaNQmWFVMhHHOfWrcOpMxUqRn0rmfE8ktvb&#10;tNGpA56dqydB1mSQYZjkdzXSo3RSqpu19T023vQygkkmrsd4oGM/gK4nTr9nY/N+dST6jKk23cR7&#10;+1Q4ltqx28dwrLkU9ZFbjvXN2t04jDMT9atwXwLgE4Ht2qHGxLimb6deKkRyGxVO2kBXg1YDcZ4q&#10;WhJWJJU3YwahO9Ac+tNa6MZ7VNb3CTemfSpSsNb6FPzyG+Y45/KpEuVJ+Uio9Vg3IfLyD7Vn6dHd&#10;CRt6EAdOaNBKprZmpcFJI8YGaxrgS26EqMiteKBmPzNT3sd4ZWA2kYqbJDtfVHMQXzMx4HX9Kvxf&#10;vo8Hg9iKsz6FiTcjY45qVbGSNOOTVKSBS7op/Z3UBjyO5qlIZVJ2nnPFa6RSbtrKfTGeKqajF5PP&#10;A9jQ7FbK6IbaWRjtkBwPWnXf2dE3OuTTbO4Vgcjv0oukjusLkp75qFoxyfWwunzBiREePSqniO3V&#10;YHuDy+OD706xheC62qeB/KtS/h862KZ6iobs7omaUo3W5wNnqbI2ZAffArestRtnCsw4I6sKxdU0&#10;2aOU7YyQc/SlsmCwqsh2n0x0ra8WrjjUvGzOrQ29xEQuCKqNZ/vNyMR7ZrPsJlAwre9aEVxtYMWG&#10;KzcbC5FuXbNvLGxgPY1LON6ZHWoHbzCGj5zUkRkzg9KnQq99GUULwSjA69al1NVmtW3Y6c1duLfz&#10;FO3Ab1x3rJuJJoQUkT5fU1cdXoRUiuWzOPl06GK7aUYBzV/T7nEu3PHTiud8U6urXphj+U7ulO0S&#10;8ZXG9sg4rv8AZtxMqDVrI7eaRSgIIY9xXN+INMivUaZgF2ela9uWni3R8g9DTmtJGjbd8ox+dbUo&#10;tLUmvFM44f2g0KRb92Bkgn0FQ6Be3xlmK73VT25AH9KwrK6vbOBJZJC/HXPb1pNC8VW9le3NvdKo&#10;jmP3ge/eumysZ3bjdHVMi6jEzTMITuxg9SfrUFhpVxb3DpLI3HzA9eKkLWl7Ay2sybSM8N6c1V0j&#10;UvOuTAtyshxj5fT3qWlYJRbWpcOqzw3q28sKO0jjD9yK1PFFrPqk9u0iEwoACFOK564vGtddjSaM&#10;PA/Q46H0zXW2Fx50fGSvdWFclWfK1Y1jHVplWO1itVt/scjYzhww5Fa0s2LQ8cn0pIYoJGIMIGB2&#10;PSmT3UMKbWzwe4xz9a5Z+87m0Icoum3LSMYmUg54OMVv21w0kbcg7MA/Ws6BVliSX5WZl/hPSpIL&#10;eUSkxtsz1riqRuwcmjZ8/wDc4K53AU+GUbRypSqMxmj2huFPalEyxIQ2OffvRGOgK63LEUnlsGhO&#10;ME5XPatWDUE2gSHHGDxXOrPmVWjI61oGXJT5M5POBir5UaJq5Dr+hLq8W2O6/A9a851/4fXlrFJL&#10;zMRyMGvVUk8mX2xyPSrRVLuA7l3DGCDW0a8osl01N6nx9rUJt9TkhkBRkbDA9RVU3UsZ2xyEL7Gv&#10;afi/8Onmtp9ZsBiRQXcY6gV4O3mR5BHPevYo1VUjdHNVg4SNPSrhk1KBz8+HGQa9m0+K1umWZBg4&#10;yAO1eG2MjLJleo5+les/D68MlvGC+/j8QauXc5ZL3jvtF1QabarDICN7YJz1zXTxzQpZq6Odzcmu&#10;Lt7b7bOofCx9ia2pEEVu0Czs68c1x1lG+hvCVtOhsm6s1AZZQWz2HSrTvGY/vA8ZrmraOILtbOTW&#10;pZx74ZMsAMYGawVLm2ZcaqvqixMxEW7oD0Iqpc3EsO1oWK7utXfKDWqxqSzr+tZGs3i28S4BHY5r&#10;eNDTcrnvsX7TUSswSQnB9a2Iltp1y2CQcqa891u/GIZomA75BqOz8TP5yK1xjjoa5p02Eny7nqXl&#10;qIsqeo6VAWQttI5B9KpaHq0NzCqyMN56VfuIdrBxgetcyVhqSktCC+RiFdeMdqZDJujaNuR3zV8R&#10;iaHaw59qpR2+0nnJ5Ge9ItSIBCyldnAHbNaWkO4mdT0qqkTRyfLyvXB7VYjLJK21SCR19azZbd0a&#10;ytyct34q1bPuyGGQOtY6SEsTJxVu1ZlJKt8p9eR9aV7aisZ3inTpZEE9rkMpzj0rFvLa4ubZopFK&#10;kj6V24USxGopLWMwkFARn0/WvSoYzRI55wbehzOmGe0tYoJnZ2PAz3rWKSNFhVwwbcKq3TLDqNuj&#10;AMueM9q1PM+cYXK559qyqxV+YcbrRmeZGRd3JbPepVkS6QKVxxkir0lpHLlsZ9PeqMMLpK4UDPes&#10;OW5ZR1azSO0muI870GcfSuW0jWhqc7RrGVKkgg9Qa7hVbc24/p1rOn0C1Wf7baxeXKc7tvQ81pFq&#10;wpNr4RlmPkztGatkklBIBkH5SO1NgtnRtyrkY61KImd84OP61ndXHzWQ+aYxoSylgBniqu6KZeDj&#10;d2PrVtsquWHHv3rHlYJNIuSFbnjpUu9hN6Eeq2V20bLGcLnGM0/Rbe7gtyrjrVr7XGyLAxxKBz70&#10;6C9+zguw+Udc1nqJQu07kK2hil8zuasx3wt48Be9TQXFtf4KOvPoajuLVY5hnBHr7Vehfwk9pqIm&#10;IK5U9x7U3XdP+1DzDwNtPsba1aXzoyOO2a1WkRoTHt5A6CpjNxldENylueX3cbwl4hg+1YdmSJnK&#10;rznJHpXS+KI5Le/dmQ4b2rNi06byPtce11PXsRXsxqJxTJXYrearcnhqnuLNNQhRTIYnC4VvT61W&#10;h2NJiRRnd+VatuqSTBBjkZwO9U2raib1OGlbxFps7QyTmS3V/wCHnA9q63Q76MKc9WXJXrzV+WKJ&#10;Ztpi3Z65HWr1lpWki3LMphf+HHY15eJlGXwkpTv3MuynSSVy2CSTha1tPvbWTNs8YK/7VZup6a1o&#10;hureRZAhywHFGlLHct5qkK5AFSpJWuNqSexq3FpBIrCPoPQ1n2MzWrmGM8H7uOuK14IXiK7mDK3U&#10;gYqtdwxR3PnqMsOlVKata5ak10Oe1S6czuNhVx146+9cVr006zyLHkv3xXqlzZWuoQb5UKOON69R&#10;715tPod5F4gkV2aWFmPPPrTo1I3KnVcYXZU8O3UzE+YzF1A2sOoruNDW4kUs2WUD8qiXQbYWgaGN&#10;Q+OT6VoeDLSaMTrO2wDjJPFbOKaMPaO6uXo2BUNySPSpYYo5kBkbJzjGO9Sw2yxltzAZOACeoqO7&#10;jEF0ixNlWGcVxu+xs3KxfsdPhX/WHjOcZrTW3tt4bavsTWK8rKMs+BVzT7lbi3bynyV4H+FNp2BI&#10;0X06KSP5WAPrWa+n3UJaUcqD29K0tPuC0IR8qe4Pap45HRvm5GacXJbFuOhiz2hu41e4UxbeMY+9&#10;9ay7/wAP2t0iyQ7g8ZzXXSGG63L9096zfsk1rdbly8THkelawm09TCtHqcLdaTcCSQlnMY7baZ4X&#10;HkauJiAVBxz3r0aaCN4GZlHTk4rmbrTY1kFzDHxzj2rZvQzVR6JlrV7iQ48naUOfrUPhmGZ9SMNy&#10;eHX5Xz29KSLfJGC30rRsCEH2hcZQ4NK9kdLvN6Gb4zCJdWtmu79423IGc1jeNY9S0uxtY2dGhznp&#10;k9Ohrvrm3t73yLho9zI26ub+IsVxMkbiFlgjTCZHJJ6mtItWbuRO/N5HBWF7DLLuSI7xywzwTXc6&#10;34judZ8K29j9lMESJtkUHOSOhrzS2uDa3+xYSEPqO9a1nqdwspUAFW656VeGvGdwU0/Uxm0eSEyy&#10;SRq0ec7sVb8ORRyTkY/d+jdjV3UItUnZxYMZI8HdGfStXQ7e0/smNlj2XW7ZKh9a792c7STsjStL&#10;G3+zmSBeD1FVrq0hjBMkYfrgHqKntbgWFwEVcj0NTlReuzykL6461nOxrGJxU+mT3KO4cmMA/Kel&#10;df4I8zQfDU95ASXI5B6HP9a1NN0uKW2kQOMHOKr39uLC1NtK48hyA6nr9RXLTfvspx1TZy0tjc/a&#10;HvobhiFO/JPI9fqa1tA1j7QpHyIwJHHTNczrdpqNnfGW3nkbT3wAM5BrMv5rrT7aW4tGw45GKmpT&#10;blcmNrnUeJJ766Vlt3kTaQcqeQBWx4Qu7g2f7yTewPzYPK+9cDZeNpxAPNt1klIwzEcn3rW8HyTN&#10;eyXEZPl3Ax8v8IrGVOWzNI8sbO56RPeMkWdx3dge9PtdYYFMrlv0rMmdlsSbkHKcF/b1NR6ddWZi&#10;3yZLVnKnaNzqUnbQ3b+SK4J3oQGHasy00+4t7oyO6mIH9K0rWe3ki3IoOOuDUWqXXk2zIoGWI59q&#10;iLJkrliyuG3lF+aPHQ1leIZp4WDQs209RWppMKLBljlm561Lc6bHdKfmyvUis3oybuxkW2qyNYKz&#10;KScfeA61Z0y6lng3bTw1U/EEZ0mz3mMvGOpFT6FrmnvaLhFU45Gf1raVrE87ui5IzpuPOP4cUks/&#10;mWTR7hvxj6Vdu761TTzOACAPSuVvNQZmEkUf4dM0k4xLWmrZWNjfQzb4gDn9atpY3EyrI37t05JJ&#10;xTJNUupUVYIDGy45HOasx3M10QkzOr45HYmtZ1ktGc7s9FI6DR4Ua22hRuH3jjrV3y7SRjbt8jkc&#10;ZPaqWit5Vtgrz0IzUEc7Sar8wG0DAbPeuXm5rstQVjE1Lw/e/wBsP5F0Y7frn1re0Sz8m32NOZD0&#10;zV64hjnQgsA2OeetQWcKq+3dx1+tOU3JCjTaepdWBliLbQ4xyMdqy7jyplMaoMcgjHFb0P8AqipP&#10;UVitDJBqDYjJQ1dJ2V2NwSex5/qumahBrii1VokbncOh9q6rR7e8a3VJlG8dWHQ1uz7CRG9uueoO&#10;KIWkULuAGK6nVTjqQoST3C2gkMY3BT6jPIoljKvgRr061aEyq3bn9aWWVM7lwT9K5HU1L9myK0il&#10;YbmUfyqW4t5YgGUnBPNS21wQo3dfpVxZ8p61nq5DUNCpaSFcqy4zzVHWbdrhwyYGK1JVEhBGAc5r&#10;E128ltFODn8O1Nt82g+VNaj7fT02DcxV/Y1Uu9Pm+0c5YY4btUVrqUjRbmRsf1oudZcQOGjOMdau&#10;M5plShG24s1mLi2eM43DofSuFvNLihvJhJF97lc16DooaUbmYsHPrWV41s/s6NMcYxkAVrJ3MpKy&#10;uczpimPbjB9Mdq2xGZY/lHzEZxXNaRfQy3LRhdjqehOPwrq7G4hkcOy4C8DFCi7jW1zJn1B7adLW&#10;dZPmyVY/yrq9BmSa1QbsnHpXLeI7q31Cdo0jYNEeGxjn1pNMvprW2aOSdsjle2R7106W1QovWzZ2&#10;5kVH+U7qjaGSVt+QCOn0rFstTEhXjP410WnsrZ6g5/irmlTSehQ6y3x8NnFaETBwcntjFVrmRY1D&#10;HHNELrs3qQSO4NYuPK9BpHnnxA0eaeZnjjcnPUDqKt+EJBDElvKwD42n3ruJWimjKuqn8KwJ9Pjh&#10;n85YwevQYNbQi6mjMVF05X6Mh1iW4tnzAdwPXmsUxSXM+85J9K0PFUd42nebCjZOMYrhZdR1oh1m&#10;t5ogvBcV0U4Qi9xyq0+blbO6htIntzCQp4xz0Fc7qHhSwvmbzJ0b2qbw/eyS2rQyttYdCT1q7OY7&#10;JfMeVWJ644AqZVPe0Y50ozS0PM/G/wAPbSztXuI8ZGfumvLSI7eZo42zg9a938b67bNpMkYIMhU8&#10;A9q+ftUdmvHkxjnge1ddCTnuczpKlOyOu8PXCpIGZgQevtXW2F4xkA3ELjr6V5hoE0n2gDaTXpOj&#10;W8lxAJhzjqPWs6ySZ0RlpobUCvIhkB49fWtfTrmxiZBJJ84AOAOtZlq08kS20cWccA4qvf6RqSkH&#10;ym9z2rHm6ClOK13PRdJ8SW1vtjymCOwrrdP1qzuIwQyk15DoOh6hMAz5VenX9a3YLG5sZgUZ2yem&#10;azlCBvCqmtj0e5htpx8u0E1nXWn4Bx+GKzNPvpFCLKx68ZreEiyRehHeo5LFOCexzc9nJGxZaksF&#10;bblgQfWtdwuearGNc7RwPWlyozSsyq8zRy/Q9KuWt8zLg4+p71SlXL4JBP0xT4o8DIcH+lZyiVHz&#10;NLbDN98DNAsrXbhY1Pv3rPzKrfKc1chLLH8xwaS02MlCLeiM/UNJ3uxVeMcVyusw3No3IJz7dK9A&#10;V8jrmoNS0y3vkzgB+2elWqrvqJ05R+E8rvZWFvubB9d1YTPbSMU+0jdnkA9K9I8UeFWmsnIwoC5w&#10;K8nvNPNldMojYNnBJHFNVVewOqr2kjakuxbwCOHn1rS0y6edQN+Sf0NcgJpI7hkmJCdB6Vs6XMOG&#10;XBX1BrZUna7OinUTO70+PCENtyetK8UCybmUflWfol4zEKW3fWttrVLpThthIwAO9LYqpG6uiKPV&#10;4YRtj9OgqT7XHfL80DbO+T0rJGlPa3nyguOpFbcKF0CkbSayc0tjnbc9GWtMtLeZWXaQvXA4q09n&#10;b7gF455zS6bEFlG3p3qXUdtuC2R0zmp5+YvkXKUNS0W3uoihbAPTNcnqfhhrCB5IVyOTkV0Ta4qy&#10;eX1I4+tSSX32u2dGQnjpVXcVcylRV+aL1PNLO9SG+2yOwKnkZrRTUoZrxY1+Y4znNTXPh2S51XdH&#10;busXdumKm0rwzHDf58w4J6GtY1U1qVGo3FKxr203mwgKCa0ba1kkAZeAetammWNpAgVVRiOp681f&#10;DQxkBQmc/lWMqvM9EN3vqQafayouHzjsc1oLGuMFqiL/AC8NkUbie9TeTBiy2kbA4Yk96SC2SHJB&#10;pFLD5gTnNNkuQvHenyyCwtxOq8djTo5o/L4x9cVn3Lbm7+9Nh3MdtVGnzFR0NNZGK9R1o89lPf8A&#10;Cqp8xIidpAHeoRO2e1U6di1Y0hPu780edz83Ss9JeeRxSyTLt46+lRylF7fHu3DBqKeCO4zu5FVr&#10;Zw0u3dirZGMbWzQ6T3E9UZdzp/kj5M7c9ajjtyULdCP1rYEi4wTxR5at8wFZMS0Och3Rz4Yc561P&#10;eX6QgK2M1fe1Vn+6Pauc8S2cjyq0LHg80lZuwublRqwTW88PzbT/AFqjd6ZazKzRxqrckVn2TNDB&#10;5bZB7Vqac7yPlslTWjjbY0cYyOcdltJpFkUrt6fSr8U8LIBngjNaGv2ENxav8oDkcGuEvbia1Kwu&#10;GBU5Bql7yMvaWfLI7a2UD5o5OPrVyC4IPLDpXKaVqDNbhS2Ce+M1qQXEaLvZueuaTpu5pcvXeoTx&#10;vhCcY9aqTPcXfLDIPFVp9Rtm5zk/XrTo7qQpuhXKVUab3RDd1aRg6n4Xa8umbaC30wKpy+GdRt1x&#10;HtUk9q6my11VcxyqQ/bjirSXaSyFnK4710U5yW5zrD2XusyvDtvdWsOyVee9bceHXa4xVW81Wxgi&#10;+UgEDgD1rNTWWZxgKR/KupV1YG3szwLUtSvmRbVd+Y/l47YrBZp2kLc+wFfR3iP4f2apdXtrGHZg&#10;cbByPwrxaPTY9O1aWG//AHW0naMckVVHERqLQcoTivIydN1zUrKQ+XN8xGCGHWtvSNYmtJhJGowe&#10;WKjkE1galD/xMiY1+Qc5A4rUtbyzXT5onUeaRhWFaTJs72Okk8YRXYW1RFEysCH211egauBJuD5U&#10;oM46V4xp8q29+zzBlzwDjFdzoF1DLBcLD83A3Vy1qSSG6jctT1DTb+O4Z5UccgZU9qn1VftMKeXs&#10;EmOM9DXEWH260AECNJvUFSK6zS/tVw8K3UDqTgrkd8Vwu6ehrGsjT8MNdANHcbVweK3nt0fDFjnt&#10;iqUcLQzFSnC4+b1NW1kbd83I7Vm431Lgu5dXDQMrAtxwcVWMcEkaybBIrDrUlvdBImk4x6d6nAQM&#10;rRj5GIyPSujDuMNWKqnbQxrUrb3ci4+TqAe1akUm8gdAeBV9rO2dS2wEn0qpcwCHEiqcDqBU1uWT&#10;uhwTtqTGJnX5gTgZyKWwuBDOtueBjPXmrFhNjanBJ9aW7tYZJRIVGQePauRl9NB+pRrdaZcxScIU&#10;I9cgivkLxJZLa6rc24H3JCAPbNfYdqo+zmN/mDcEGvCfih4Jmh1eS5jjOyVsgjkYrvy6ootxYVfe&#10;pbHmHh+0EwlXB3HIHHHTrW1oVvqFnNCI2ZMuNw/pTrCF9N1FliO5MYZSP6Vbi1QRzFDGcBzmvRm2&#10;eXNSOxsdUuoiizA4VuT61tRamuCTzkd65uS9trmCPavzqATtqC71S2mWJV3By2Gx0FcrjzBBN9Tq&#10;X16KzhLycrnGR2qxbeLrZoCEIOOD2rkZnjkTy2IZPf1rMtLOS8vDb2rHd0ANHLZGnwq7PcPCF2t5&#10;b+ecH0I6YqfxF4eh1eGQwMI5WB+hNc/4RgudH06OGYkuw5FdRa6jGCBI20iuVVpRldG2HjzR1PHZ&#10;NN1K0159JvpCYj0fr+Iq7p2gyQTSi4iYnPyMDkH6V23jI6dNPDcR4aXu3TFGmCGVQs3PHHODW1Vt&#10;q6IqQtOzE8J6aRmSWXlOwPJrsrSRZj5e7pxnPNc/aQNbzn7OuV/pV5A0TZzgn0riadzalBRNo+VH&#10;IEB+bNV7i3ZH3owwT61UAZ335qzG2wLuOcetJ3HKOug8vhCSuHHoatRQrJGHBB4qlPIGgJRTnHPt&#10;UmmzyBWikUZIyCKzaFezFu1Kw8c96NNuBtC9qkVZGQ7hj2qk0TQjcoyQSapRVi73Wh0EZC7QO9Tb&#10;gpwwzmsyxutyAHBOPyq5u39fXis7WJ8yhrdqilbj+EfpVKyvhsdtylQOMmuj8tLiFoXHDcc1xGue&#10;HtTsLCcW8x3iUMmRwy9xXRCXNo2F43Oot9Qt/s4kdgB9aktljmcyJ0NeayahPHKlkzkbSPnPQ+or&#10;stLnZrdFt5fnVela+zsgc4ydrGy0Aefr9ammtcpiM9qzoblgGduo4q9aXnmR7u1YTdh21KKrNEWR&#10;8Eg1cjK+T8yii48mY7gCHzg1MbcnDLyPSs5CcdSnKkcylei5qhfaaotQUcZVsgkcirsp8qZl2kUq&#10;sskLhhwwxV8rsJxXU5nUvLEu112TKMZU4/8A11TeSSa2ZWBYnjI61e1+wdssjHdjg+lZ3hu4ZTPb&#10;XQyQco3sKl3tcalZ2RjvrC6VcLuchM4/Guu07UDe6f5gPBHUn9K4fxbpYu7xmTPr04q14eupNP0x&#10;LWf5QDgN/jVSV0miXO0uVHX2t2sZ4JB4xt9a0mvvLUv1/wAK5SK8i+0KIZFYnkgc5+layzpJHtYg&#10;fWsnuHN0L+o2Ueq2Zzw3UZrz+e9u9MuLi2jkDoOqkV20Gp2yIY/MAxkHPavOPHF1HDdyTq24kcEH&#10;07V34W70kXCLtzCQ3YkkaU4BJJxWpotzHNKZwp/dnDAV5lotzq+paoUi+SEtnJHWvULG1WCLzIQc&#10;gfMCa3xLtGyMOdSlZHSubdk80R8YGDWdfNIzAx5IAySO1U1vmnWOBF2n69a04YdsRLN9K861jdNd&#10;DA1Wa6mgMUYfk9u9a2j6ZIlvHISFcDke9aVpdafEB50anHU0zX9as7awN1CUVQOmaT95pDdOU3ds&#10;tyzobTy5Bhx0NYWpfbby5/0RcKgw3v7iuO0zxVdX2q7bg7IS5wM9BmvXtFk03+z45QyCQ/hmqq4W&#10;UVclvnfLEwo5EgszFMf3mORjrWcJ40dw0G9c8Njmu21LRrPUYt0Tqr99p61yeo6RqWmszeV50XbH&#10;U0qcVsRNctk0ZtxqltAjFAD+vPvWa+qmNy67gD/dPeqeofJM9xNG0O7+Ajgmi2j/ANDMk6BjjG0c&#10;V2QT2RMpbEuq+JpLWAR+ZudRwSOOvNZ0OuXd9dGZZG2qBgjtXLa9qEc18FUMYosgc10fgxUW0eYo&#10;Sjtkc9Kp0+WOopVXflidpY6o11bhbqPLjq3rV+wnSFT9nBGT8w9azrCdPMUeXkMuQdvSi0mEerPv&#10;XCMPlIPGfesrXNIvudjEymNWHymppbjag3qT71hW2q26yNbnaRxz3Bq69/FlVOGU9aiKsbO5bjk8&#10;uTcMgHv2rShZpEJwD6VnRyxtCVCgj9RTre6IXywR/wDWpSSIiywJgx2/w5pzWdu/TA74pI1SUgIw&#10;BNV7uWS2uEQqeTxjpU2fQmVNPczNZtWjmCR/KD0A71UjimtUeTd8gUnHWul1K1a4sNyYMvUe1UUt&#10;HbTpI7j5ZiMI3YH3raErrUlR5WZOnazLbD9780Zbp6Cuse603U9LMdwoIxkexrz+aymEr28y4JGB&#10;jp+FS6FJdW/mxTj5FyMcmrcG9ilUW0jW1DwxooR7ptvl9TuOBXLTpprIywYxkjjr7V3SQpeaRKh+&#10;Y4PH4dq4SPTY4JWjZi2089s04ScUJU4XTiipZs9q7SRAs2eMckCtCysvtkhkjHlT8sB2NSW8KpJ8&#10;ijb/AHfStaykt4nUqME8A46D3pvEuLB0m9DO1GzlSyeRlXKjIPQsfQVFZNutP9445rflWK5mVXBI&#10;7e9Xks7QQeT5an8Kc8WnbQIUZJmNp9wsM6QtIBxnk9qt30dve7FyHwcmob7RGR1kt3+UA8Gs22W7&#10;stQxOpCMcbuxqZVItXQ2ns0aKaB5iNb9YH+YKf4W9q5zx/4QmOmJHaR7j94sDyD71263fk3EcZ4B&#10;6Yq9dTpsGVDA+tZRxE0Zuje9mfN9tp97p0i2t/bs4JwsmOgzW7outJpt4ltG2VducDt9K9en0bTL&#10;3948Sn04HBrh9f8ABEUGsRXtiec4IPpWntVPcyTqU1qrl/VLqaSFArsA4xkDqCKZp9rDZtiabcH5&#10;zjGDVi4tdSsjHG1sHQjhlwR+PpWta2UUkB85CyOOuOVNL2nu2Z0c6b3MJb/7PqSxb8c4DKcgitXV&#10;LtY7VJJOM4HHSuZn0G5s9e3FX8tuVbOR7VNq8lzcRi2WMsQecelZppvQqNRNM6/SbyF4E2TZ46el&#10;a1u7JMrhuDXl+iTXVpeNFM21OPlPf6V2J1CZLDfGpkI7e1ZTjZmkXFo6bVrZbyyLAK/PKnvXHf8A&#10;CO/6aCrOmDuAHHFWYdbvE2tINq44bFQ6x4jjSDzIfmmxwT0NOLewpwjLW5bu2jhgW1J3YPfrVu0t&#10;LSGEOyLhucvzXH295eancK9vDmVTzluK6OHTrpiguJevQHt7VjU30MrxbNqJtIjjxtwT/d61DBBp&#10;4cGNvmJ9aQadEgAbk+tI1tFb/vASQOTzQo+Y7R7GiI41IVcjI5Irnp5pobl4WXa4bg+ta8N0rRhV&#10;OewOe1TyWFteKHkHzA9R2px03L22RnWl9IyeZksfypG1DEvK456HirqacYG8vIKdj61DqWmiTDpw&#10;wrZcpXO2T2uosp2luD1FXGuN687T/tCsIwyNH5cg7YyKhhkuYVXcxJTjLdxVclg50b0lxtI3KDx3&#10;psk6SDarckVk3TTFEmVipK5IqqtywYDOMc5qfZsNEasvmJ1PHWpFuFwNpOapRzSTqQ3OB19abb7g&#10;xzR7NBzamxbzK3JY57irsEnQZNY0bbcADhqtw7vu7uO1VFA2jWR/mIBpJrWG4iO5VYk9xVHzDHjn&#10;5s1esptxywqZoV1sYV5HHbloyoUA8cdqiijt7tDFIoYenpU/iyCV5gyBgF9qy9LLJKG6nNTzaEqS&#10;+E6HToFtWWNRhc9+1ZXjld1s6tIApTj1rXhkyhJ69a5/XPLvRLBcS7JOiAnFKE+V6ieqseJ6rqcl&#10;pqR+ztjDc/Wu58L6/b3Fp5U0gWUL1J6Vw/izR7j+03SEMp3YyB1rp9M8H2ui+HJNW1O+MbbMnc+A&#10;B1wPrXqRpqoro56dZxbjY6E3mmyS/u2DSdG471Hq09r9jR0kHmBsMuO1eb2/iWzhMhjkGSflwQci&#10;repa7HJbxCNgpZckE5zUSpyvY2tHluel+HbiGSIuyKTjBNdLZXuMR5BXoOea8f8AC3iAw2TLIjM+&#10;7aMdxXR6V4iuPtSr9ndhu5IHaolQkhqUVbU9J1GP7RYvtbDY4zWZpk5jj8p3yR0P9KsxyXMtoPJQ&#10;hSO/eqMVvKlwWlUqB71MUktQnOz0Nhckqyk+tPkkVe2SetMt5I9nBzj1qC5uY1bHGfc1z1KqvZDU&#10;W0aTNALfLqHAHQ1VmsrO/smUQqA3RgOhrGuLiW6uBFGCeegNbNkrW0Sxtkj61m0xSpxlujlbjwvN&#10;ZyufM3pgsjf0rifG+qSWsPk+USex9PevaluBITFIisg9a89+K+ho9o0ltGBuG7IH6VCk+azMpuVK&#10;PuniWtaqXttrr856g9q4uZGmuCAOp4rpNSty0zK3O01li3/0kKgxzXt0FyxMpPm1O2+H3h+GdEll&#10;C8da7eX7BpkGFUbvX1rjvDmoLZ2yx7trdBnqakv7qe/csFb0471zTUpS1OjljCKfU7XSPEFmzKGj&#10;RiOoA5+tdNc6jbzWwYEfTI4/GvJrHTr6N1b8a6G2+2tBsfOP72ehqOSNzSE4tWaO70W6Vifugegr&#10;VljSQ5OPwriNGa6hdSzHGeCK6UXrKgLDPHJzScTVcriXWt1bpSxXF1HKIto2+tU4L9ZG6960baWP&#10;hiwxUu5PL2Lh4i3dSaqyOAD2x61c82Ix7QefSs+68uPJkYlT3FK2gmc7qNzcG6IRmKg1Z026lEnz&#10;HvS3ctrEWeNhnHf1qKwmgf588nrg9KTSJSd7G2JmdR2HtT45WPAzVWPsFH41PFGw5zwaztYqzRbV&#10;toO081JHOwIyTVSYOFyG49qYrNgbjSsxKVmajSCaMxnkHqa57XPDGntE00aEsAT0rTgmCt83StOH&#10;ZImCQwNJKzIqU1UPIdZ0C2aJst5b5+VTxn2rFgRbe4WFSMZwR2r1bxZ4aOpQHyDtI5HqPpXm2o6J&#10;daYyvI5kx3I5BrvVVOFjmi/Zy1N3S7fADBcH1z1robT92AzOSCB+FcX4c1Ka8uFtk6q21gVroL9r&#10;jBRd21RnIFYcrlG52+2j0N+OSJ36An1pt0+3leCOtYukStghwcj9aTUribzflbCjrz1rmas7DlZq&#10;502n3SqoLY54qxd/ZLldrtu3ds9a4+1vWZyu9jjovpViS9dAGO4VSpsWjWpqxaPpyzeZuI9j2rTj&#10;s9OhTdvX25rj/wC0maUgvk5/iNXvPeSIbd3+FVKMrExpwitDorua2ZBHHgN0rLu7WGOHzEcluvFZ&#10;G65VuN2M9TUkty0a/Nz7UuTQydr6Fu3vnjkw2cfWrxuCcMpzWLZSF26AY74rQ89FfZ0J4rWMV2Nt&#10;eXU0VunKBfapoZGLDJOK5+S4lhlChioHFXEv2RPvNyOvpXRCEXuRc6BDuU+vtVKf/WH+tQ6ddea+&#10;5+B6083KPOUVSferlSvsJuwkmMFumBUK3SxHhlPNSXrAoQAd2OKx5Vk80Fkz7VCiqb1HzHSm6RrX&#10;cy9Oc1mrIWckDv1qM6iotfIkAA6YxTbdlVQSxwemaJrm1Kjoye4kZenWo4C0vNR3EgPyrgg+tPtN&#10;yjvisuXsPm1JjMsMgBXoKtrcoyAhvpzWVcMuWaQ4wetMspEYkCTiqd7WEtTZWQFc4I/WrCSoqjc1&#10;Z0UmSAGyR1NPupFUD5h9K4p6FrUuvICeOT70LHDIhJAGeuaowyfLznk1dWQbe2OlYWaY3FmTqOnx&#10;q2UyR3GMVTgmW1+9iuhYLIu0n8ayLzS/Mk3K3Tpkda0jPSzIUnFladxep+7YgCue1K03MyybWOa6&#10;FbXyUbb94+9YOo6ZqbymWOTC+g61UNyKsl1RjrarbuApYc85PWr9z5RtSocFiKo3UU0f+tYhqgaV&#10;i6rk4rvitCOZWsN2OjDnAxzzSrql1bt5atuX+VSXheILlQwxk1S+1RqN0ig89qcVYq9upoBBMPO3&#10;bXY81ai/dj7xP1rBS83uTGHRR/eqWG/l5WRC307e9ZTk27FQkkjRj02a5uCykMKsNpMwIEKk468V&#10;c0m+WNQsyH61JNr1vBKVRWY+wzUXkiHSv1OnibIx2J5ryf41eFWa4j1a1X5cENsXnNetvCrfNH09&#10;qjurSG8t2t7qMOjjByOlctKr7OfMjsUr3iz4/u5pI5TuY5PFMsAzSbscA13fxd8InRfELJbx/uHG&#10;5eOBXCzyNDHtQEHHcV78KiqQTRxVoOMuVmhrtmx8gW6By4+mDXV+B/Cd9bEXc8jKnRlxwa5fw/q3&#10;lyxveAukJyABnFemWniuN9MDRgbX4wR0/CsqkpJWsYOn7SSV7I3LCVrWeMRxbwvByvWunt7lpgrB&#10;Qp4xgZxXm2keIWmu3RVGR+tdhpeqhrtrdkzkAjHYkdK4quh0R5U3qbX20pc7pk+Q8Z6kGprhnYps&#10;DMCecVEfs7Q+XP8AKHPynqTTLQtbyiMyFlxxms7rc15mS3huIYvL2nB5q9p8km1GO7bj7tSL++iz&#10;kZ7H+lJGWiATZls8EDg1PNdA073uWTJMso8snB698VoJia12SYzWdHcAEFlw1Xyf3G4Y6VlJjT94&#10;jtV2vtxgg8e1aNyVlixgkgZyO1Z8e4yK3Q89qsXEn2eBmJ/hrKbZSvcrXE32WAzM/AOOfWsbxz5t&#10;74cF1boJpYx8yKefrW1cpHeaUYiSC2DketZ82n3Vns8sh424YA10YRLmTkxe0cD5zvL54byV3QpL&#10;k5BrMTUPtOpIjYHmP1xivTvH3gib+1GuI4womOVULxWJP8LdQktFnhfMhHOBwD7V7U6lNLc460ne&#10;xP4Wt4YYpmkdXyuOv3fes2+jW1kkm3grvyvPWs2x03WtN1EwvG6ggq+7OCO/0q7b+H7jVJJYo7ox&#10;CI8qemfSslHW9zODUUyxZF7hPMjOT6Guw8FwQo5kIPmbucisfwhpsNi7Q3pJct9Riu7t0toH8qKB&#10;V+QFSOtY1ZNJxKUZT6G1FOksgDORwBkU+8jjEgiUk8dT3rMVmt8SFVbPNTtdAXCMRjj1rg6nWpWR&#10;Vl0uZ1b5gRngelXdKsLhSJJ4yMe/FXlmjMI5BYmrsyrLbxoML0PHerdSVjH2d5XZPbKqjjAGKkn+&#10;ZGHHTjPrVC3ZopwjE8+pzUs8zR53ZVTUre5vFkkRfgHOc9qWSZmbbt5FQafd7pirNhc1LeLPuLW6&#10;g/7VUS9tGXNK3YkEg6kY5onuhFKVKZIH0qG13NEu/iQfzplygjB3E/XPSs1EmztdmpDcBrcMow+M&#10;gZpgPnNjaQfSs2KQ5jYZxnkVoKxjPzEgetK1jWOqHXqm0KsnQ4zWjaSK6pg5BFR27xzw7ZcNnoaY&#10;yvA42ZI9qmVxSVjUjkwQpX2zU0jRyxmOTDemazo7jOMjAPFR3Lzb/k5HrWLRKasc9rmjRRXTv5Ks&#10;HOQfT6VXsbNo28yIvXXRXCyIYpYwwqaO3tWhARdjZrWOI6Mhxu7nP2U7fOk3YkGqd1qTafL5ZT5W&#10;OQfrWzd6fJ9pfauUYZBFZFxMM/Y7qMFR0J7VteMjRTsjTspxcRh1bDdxWlbXjhtknC+tczZS+Vc7&#10;FzhuBx3rVjuJIwCwyfU0uVbCjJdS7qyiR0kQduaoxSGN8srYBq8Z42QZ6HrVoRwXMZC7M9MgUabF&#10;NXZi6jeQzL/qssBzjvWda28DM8mzY2M8960p7MRzMrLjnjmqkytDhsggdqr2aZEo3aOVvLqN7iT5&#10;VbDEcjH4VStlW4lmhl2hQ3GDit6+trGQzzBQrn5mwMfjXGajbXI1Nbm3kEkTL8205zVeysE42Vzp&#10;7DT7W2mWQS/QmhNQiF1cQzHaUPGO9Ykt0ZYVaOcKwBwWP865G712KO4aOW4zIWKtg4xRTw7k7sXJ&#10;GKudTr96nlu0bbscjHeuctZV1lplKMrngA88/wCFatjLpt3aKBKC5IyN3b2rbtYdLtriFkKqxHJx&#10;XS5KKsiZOb2Ocs9PvdPaMLb98Zxmuoto7u1s/wB8eCCxzXUwW1q+0mIOAc59qwviRqEen6fMygBg&#10;gxgdRTp1eZ2aFCjK976HN/bgsgkRgCrelLq3jXT5GSyLMkxwMg1wlpru61kumUqpJzz0rkBDqV7q&#10;bz2drNKWY7T2xn1qHRU5u43XhTTZ71YrLcQIsRDbznJPUe1bC6BZ3Nr9nuWXrxiuA8B6P4rW4ja4&#10;Vlh6jg8e1ex6bZsPnmT51HIHSuaVoStcKdaNVe6eN+P/AA1Joi/arFmMQJYsB93vmn+DdZn1DTkn&#10;lugqJjAzXe+JdO1S8tNRjjj3xyIY1B7A155oHgPVLESZLgnBCjoDXbzxlDV6mNSUaUlyne6HrE4k&#10;DeY2wN1z1rtBqSz2i7sc9ea8kufP0azJIOV42kc/UU7RNZvLoBgW2q1ckqabujphNKN5HpOu+HrX&#10;ULQsiR54PHNcpdaDPJEYYz3wDjkV2Xh2R3tASxKfwmq/iBpLPLqMFuBjtTo1uR2ZnKMZq6OCHw5Q&#10;+esyhgyZD91P0rN0/wAPah4ceSC4zNaEEq390dq9F8P6s0wkhucbgMZPer6PaXO61uFEiMpXnsKy&#10;lVm5PUmOH6xZxuiX8K2z7sH5uAat+SJN8gGFbqK5XxrY3Whauv8AZrs9kx3bcZIHatGx8RW0loqs&#10;21gACM1rytR5jWKXNykC3UNlqEsUsoyfuA9vatnSp1ndZGY7emT2ryp11G48Vz3EMkr2ol3LzkAe&#10;lepW2w2UbAlWK4b3q5bE86cnGJ0tiPkwJMiobh5oX3HhM/ezWJa3E0ZKJLn2z0ro7eWO7tRHKgDE&#10;cGsmzRjdPvCJAGPIPFdAZI7q3DbVLetcvbQMpZScDPT0q/BKy3Cwq/zYyOalJ3Ki7rU2N7JEoX6G&#10;pxGsybcfMRWU91JFOQ/+rx69KsWN0Cd8Z3KTVS01KSZn3OllbktKxKA59hS29qjSl5djL/ez1rV1&#10;f9/ZuYR8yrxmuLhvbmOV4wCGDkEZ6it6NRPRmFRRjudq+nCaxdbckFfu4OK53xD4fEWnLqMbhHH3&#10;42OPm9B6119jIbezjbb/AAjNcz8QLWTV1iVZHW2CHKZx8/qa6KVKLkZuXu3OA1S7uNPjD3EbRKxx&#10;k96TStWaa2dkLFV6HPWodYivl8MzWs0cji3cgE8nb2NcxpusW9tCIYsr/eB9amrh7amtKve2p6To&#10;uqmYESdq34bgZGO9cNoZFyFlX5TnoO9dDHNIrcqSK5ORM6YyZutdSRqScmkjSO6A8xc/WsxLgyQn&#10;BqSyvfLcKynFZyiVKzNmWyjkA+UZHQ9DWPa291Jq5VWYxA8q3er39qfvgqHcDwRVjepJZSElPGR1&#10;NRFuL1MZR7EOoBrcBkYhccjPQ1lSXe0b5JFPcZPBqv4ov5LeI2vz7sjcwHvXOal9q8iKPeWQ+pxW&#10;nJzfCRNpaM6SXXrPaQxBZR83cCq+m63594sa/wCqzz71yGr6ZdIIGjDZOA2ScHNadjod/wCdC0OS&#10;AfmwcVDglHcz51e1j0SP7LOiiSNWX3rM1GzitrtJI41ZTnI9qktbOaJlxJkdwx60mvNcW/ksIyyA&#10;enQ+lYxbWxTSOW1mzd9SjZE247qO1dHpsEK2hDEZxg56EVLazpOgk8pQR97POKz9am/cyyx5Q9WB&#10;7iqk2zVWWrJtdvdOtdHk8wZG07VHX8K4a2t9U1Ly/LiCWid3HzEVcli8y3EszSSGUjAwcYrYe6Nn&#10;YxAxsiYwCFq4ya0InJT0TsifRmsrJhCnyHH8X+NdXBKssY3KpHbHNecS2moXF0JIgfKPQ5rsfDcd&#10;xFCkcrbgB1IonBLUIzjsjXE6ltkilWHQHuKfcRJNauuAcjircdtFcRrlsN7DmoHtWt5iyksOnNRE&#10;qzMaK32gLyoHatCDzFVeWAB9aj1GXySGBG3+I4pLa4VwSHGO4qnG4+WxoGX91k/N7+lQxzBuAc0j&#10;rvhbaR6Gs8SGCXBO7HUUR7CUmWrmJjIHVwB6VA8ibT5ibz7UqziQFxwtUJmZn+QthT0B6iulIp2N&#10;GRFntVKKfTHes4WpkLAKQfWrUNxtCkH6CrMMw3di1Q5MOUowQyRtt9uacrNFPtK/ia0MqMt3x2pw&#10;eGQhXUH0qVIlRaKctwyoVHQc/WrWmTxuAsmQP5U+W3hkKlRyDWU8y2928bbVK/MM9DWsY3WhT3Og&#10;LRswycitGBVaMFeD6Vyj6pbF0RZdrHpnpmtzStQjLBd3Jx71rGlpqLS5e1Ff3O1lByO9c1L+7k3b&#10;entXU6lPDxjk45FZT+U5OQDz0riqx5JGcr3K1ndKWCn7xHHvXM31hu1aW5lm3Evzz2rqJrWMIzQs&#10;d56DFcrcWt8JizKVL9c9vapilJiktFzGFqtna3GvKspYRR4fOeCQa4T4nahqHia5+w2aEWsR27Ae&#10;Dj1r0TxPatbQDgmXADGsO4jhskBSEZZc565r18M7Rsjnmk7q9jx6Tw9fQTqojLk4BxW1H4e1WKGK&#10;dldVB4BWuzsrhDdbpItqhsgVv6vqaGwjh8n3x2FOtUcXoEYNrcyPCmlsY1Zo8MrfMGFd5pcMCyMw&#10;UHoeRXH6NeJvOZNhx0buK6K0kkPzRP8AXiuWriJbHRCnFxuzt7W8HlhWPOOg6YptzcwBWdvTmudi&#10;luSF2uffNPmkGMOTyK5btstWI7+4mmcG0LDB/hPSprZ32/v0aQ+pNOs4mMfmJkcdzWZf6lNFcGLy&#10;DlepHSolHqOLV9WdRpy28YEmV3dj6CtAzQyKF3ZI9K4K11bzJAjPyDxW9Z3aYDBuMdc4+lZSUrHR&#10;yK2h08MUZJK8k1V1ewj1Gza3k4JGAaq2eo44Yc9jnrV+O4EgynNQpNGM6aeh4B8QPCE2kXMkwU+W&#10;ehx1rzBpJI7ttoOeOtfYOt6Tbavavb3CjkcE9q8b8a/DqOxkeaPYUHOV7V6OHxn2ZHmSjOjK3Q8w&#10;tpppWBZjn1rsfDl5Ci7LnqT94nA+lcTq9xJbXTWwBjVfQYJqG0vJkkU+aenXNd0o88dDppzW565H&#10;fxsNkbdD9aJLllkyoyMVy/hrUIZoTI78qOcVtRX9rIgD3Co3TDHBrm5GnqbNvdHV6PcKUXOGA6+1&#10;dAZLd7X7mWArze11LyZcKRt74NdRo2qR7hvlBDc4J71NSVloNzuguvta3W5NwjJ4xWtYPc/KHyRU&#10;ct9E+GUZHsKtWVxC7Zzg+/FTz3RMW1pcv/vIlDA8VR1a7byzjt2z7VoW4WRsb1+lUtVt7cvtLjPo&#10;aLlTbtoc5PN5o2Hkn0qW3AjAxmtuC0sig/dqSByam+xwSfdXgdMdqTdyY3ILW6ZUGe1XlvFwBmqM&#10;tq0aZXnnpQke5enI5xU8prz3NeKYMuccelEmAuV5+lVLcOqEfjUkbtkD3pWE0WEG7GauWn7puOPx&#10;qCNMDPJyO9NaQqeelDRK0epuQFZB94c1na/pdrcQPvjDAj06GoYbtUOecYzVyLUIpYirEAMKIpp3&#10;JqxUlY4nS9D+wzyXkUYETcAkYNOlutOjbdcXQJ9FPFdzqNlDf6etunyrtwTjGa838Y+GPsUYETOm&#10;TkE8iup1I/CjkjJU9JIf/alkzN9ndQm7GKzNQ1KGafyxJnaecVzMW2GUh5fLceh4Jrb0rR0uJTKZ&#10;dzkZ9QKl0V8TOn2jaVkWrC4ijkwoJya055DKowaymsHhuASGx/KrEjNBHliRxSWiLUk1Yhv2jhmX&#10;dy/cCrlpqT7NhXaD6VhXs/mMGycjpmrGmeYQGb7lC31FsdOszNFuwRgfpWZN5k9xxnHoKuIzyRAb&#10;eR+tT6fG/mZZcc03FX0Zm1dkMVw9r8pXK+tTXDh4vOHWrWoeSVIPOB3rLupHMQjijDHtzWnKkW56&#10;WZYTZcRI7OBwajFwiDGcgVXEJt7MySSbW5+XPas2e8aS1LY69KmKbncV9DqYNWt4kCryeoJ7U+31&#10;S1L7mcKe3PU1yNpJth3SdR6mo4HSS8PHBIwK7LoG72O/t7yORwcZz6imXzKEDbc+1ZLTfZLcOzqA&#10;R0rKuNaG4lpMr7muDEOzNFbY1ZP3zKI1ZSTVtbeZCoLArXNJ4gSV/lbBH6Vat9Qmkctuyo/lVUn7&#10;pPKk9zongZYtwx0p9rN5cX7xuveqqXytZ/fxjg1Be2d7eW4ZC6Crpy7iqLkC7kNzIyxyceo70WFl&#10;LEwJYkU2Cxls4l3/AHz94+pq4kkuRlSCaiq1bQcLPdluABXAJGfWjUTG2AG+b1qFZMPlwQR1FVLh&#10;mkkyhIx0rKmk1cuUrMtrIyqMH8atQTHZluPpWckuUAb8abd3scSBAw3dx6VztJyNefQ2FvI8Nk9B&#10;io31BFH3hXNTXi7eG+pJqm16dpZm46cUqkFfQ57s6i0vIbh8KwJz+VXyI/KI4B7kVwlhqMUd1ncV&#10;PrXUpcebAGU8Y4OalpopK8dShrllE5yqLnHUday/7JUxCTByOeKuX+obH2swU+9QHVCsBw/B9q7q&#10;HMkjHkjqyhf2qshWRtuPU4rnNRxajKxg+9bmpXLTAsCrdMAVR+yy6kpSOPOPTtXU4O5m31KFoJLr&#10;C4CH3Paup0vTrfyFXchfGcmsD7NPZ3KiXhcjPY1pz6nGtusMJKt/WsakLs2hZxua11aq0flR8kf3&#10;e1c/NLa2cxRlJbOWJ9aq6prN5Zaa5i+eQ+p6VxUOtXFxdDzpSzE8g9PwrSNBLUmE1zWR9BrceShZ&#10;mGAKsxXMMhwjBmxmuMtL64utQltmUAdQBzx71reG5Nt7IJIsBeFJ9K8OUGldnVKolohvj+xtLvTo&#10;5rqFW2fxHqBivAPGtnpyXDNb4B9F6V9N+I4Y7rRpV2hgBXiXirwclwTcWecfxLXq5bU92zCv8Kdr&#10;s8fZ2iUjAGa6DwOtxfTm38wKq/MN3p3xV/WvDa2toJGIEgHIzWdYXyafCqxLskB5bPUV6FVXjoee&#10;1J26Hc6Ppsmk+IHFyg2SRh4z6qa7GzFv9rSWJQztgZrkdD8Q288duL5RIFjKq6nla3NHvLGa8SaG&#10;6xGoywPABrzpQd9TSMUk2jsNRhjmMbLwyjcB6GnW21ruONh/CSMf1rNMkqgXMIZ05yQd3FTw3kDS&#10;q0bgP02g1m7WsdOjRv26shxj5c8Yq5D8w+ZOhzWfbT7fvNuDdK0rHoNxyprnmO2gTwCVwQvWmTPP&#10;BKsRI24PWrscg3bcVmeKJCtuGjB808DHas0m2Cjd3LdrN8w3+vWrGswi70aSPJDgZO09u1cp4fnv&#10;bhWSZSo3cFuMit97horOT5iSVwBmm4WkjOjWvLyMDQNYnaGS3mz5kBIJxXRDUZPsqMsW4nt6CuE1&#10;Cb+ykN27Mokfkmr+leIFmj8wP8i9B6/Su2dHls0i4ys7G14x1y0S0twyBpTgKrDmr/hrUetvMBj0&#10;x0rg/FOpQ6je2MR2iXeCmBx9K6u3tZrdIrpRz3U96KsEopBOaU0jU17w9balMJ44Y846hcZrlU8I&#10;vb3lxLHHsL9q9C03zPs68c4zyao3RaK+WRyRGOox0rShVjy2ZnVgp+8jzDXdB1C1nE8EJ2HqQOap&#10;6TLqNpfSSXqv5QXIJFexX1ot3AZIWGMEY9apaTbWd1A1kyxSFBjlckH3reVSEoXMZRkmrHF6ZqMN&#10;0pEh3KDnnuPSt5bWzvbcPGxyBwB2qvrfhu1sz5tqCnPzKtJpzNDBuh+cDtXHOlb3ka2d/eRoWeni&#10;KBfmZnB/Cr0ZZUAODjpUtiyzR7lwfoaLiEpyMn1rF7miQ9FjkUMVCkd6WWKN0Mcg3A9KpjduCjju&#10;amd3GG6hanYuyZFHHBAQoUKc1P8AaUhba+Tmm3McVwgdScjpxVWSSNsJJncDjOKpO4uVLY2laMqv&#10;y9ahnTfKPm4piRuqjbllI4qo9y0cpU/kfWqhBt6BzJrUSYzQ3WxOmOK04GlnhCyAH3FZH2mSa8Rl&#10;QMB1x/KtmGXb249KuouVGcZe9ZFm3Ux9gR7VbSTaN3Ws6C5EzNGvBHanCR8EZ+X+tc9zXRmg7xSS&#10;DjA7U/aY7pfmzE4x9DWZFOM/vPlNTvLmHcG+6eKmSvoS432L88bRHHJXGc4pbadGAz1HX0qOzuTJ&#10;EP7wNQ30bRz+ZCMbvvDFZ+zEolxJS0r7GDADlarXek2l5J5rK0bt6HvUFk/m56hwcVqRuU2KwyTz&#10;Q21sD5XoYMNpcQX77oQYoxkMeKstfQn7yFfXJyM1tXDrJC0LIdrjBrnr/SwICsLMSOnPOapTi3qT&#10;ogkkjZwEkBB6AGrVnIYcjdn1rhb26udPuxHKTsz97OCK2NM1LzZELvnA/OiW+hKrRTszfvNVtlkE&#10;c2N+eOKr38UVxD5kTHnqB0NWbzTbO8t45lUiReTnrUD2+2EKjFcevSr9pe1ipTbeiMC9t1eKWHlW&#10;I444PtXnc63enXksYkIjydu7kV6H4rnNvaDLAsem3rXDXlrLfwSQrkSYJU9+K9ShFOGoNaIz73zb&#10;qybyLjy+OdvrUGl+Gf7QtWaWPMm3h8dfeuYOoXEE5gdnjuYn+ZWztb/Gu/8AD/iZY7HBjAyvJ/wp&#10;VpOmrIhx5mkJ4d8C3kM6ySybYSevetmbwnetf+YLxhEv3fSmWviOVmG5gBniuk07UlmhVZP4u9cE&#10;qs7iVKOyY+0umsykJXtyfWuT8cSXGsObBYNr42q+O1dtLHC7Bs8jkY61I1rBK3m7U3etKNWzua3k&#10;otRPMvD/AMPYzY7LgrtJ+ZCP1Fd5oXhvSdOtxHb26AgDtWrDZLHHlZF2n7wJp1mdkuVdSAe9RKcp&#10;dTmWHjvJXFWV4P3aqEHQYq0LqVYGkCgkDpS3iwSBW3Yyab5LKuVbIPaiKXU6EuXZEdvfLMDvA+mK&#10;uQPbyAKVBA6ZrIKGOdvl2g9MVLC+Mdq25V0KXmO8R+F9P1i3KgCJscEdM1x2kaW2hX81nPCF9GI6&#10;j1r0S0n3KFz9Kr+IbD7bYHaB5yj5TWTl0JnTTdyDQBFt2IRg8ipPFVtvtFBxnOAT2ri9FvtQtrzy&#10;ZkkVQf8AWeldRqrSXNmm2X5sZ4qXTfUKTi72OIuvOstSPzNhRkVqaTqAuXJzjAzyepp+oW7tahZo&#10;st7j+tcjr91e6bADZwjaD90cUQhzMbfL6Ha3H2a9z9qjUsvAOOQK4XxFocccs0tjuaFh0Xgq3rW9&#10;o+sW2q6JEWby7hRh+ehp7W7pGZGBbP8AF611S92OpLSlqcD4HkuNP1GWy1CEyQTZKydwfT6V39s0&#10;CwEBsYP6Vh3FuvmGRY1XBJ/Gmk3Hkt5fIJzn0rGpeSujKmuTc6F1t4iJlkBA7itSC6P2YSRhdpHB&#10;rB8PW7XMJ+0g/L0BOPxrbjQJHtXGE7ZqYm0XfYt/aggEjKcY5FY9hrUs/iFtsZMH3c45B71chkMi&#10;MvXnOT6U2waC3cuqAODnHrW8GluN3dlE37pFaDc2ChXrnpWDoM03mSmObMasVHrVz7dDdSeSDmM8&#10;EelU7yKO3bEXBPXHHNF0ayi+h1um3X97rUl/p2nzst15e1x1Irl4NSHyp1YYG6tz+0I1gCyNk9+e&#10;RXNezM5RUjat13W4XdnjvWdfDehWRcKDg1HYXTTOy27F4+596NWv/sxRXiyCCGGOa6MPiLSJcbqx&#10;mywxssvmIPIYFGUjqDXl3i3walnqX23TWLQsc+X1612+u6n51rJGrOg7ds/Suf8ADGpR6ldvYXTN&#10;FtP7lieh9D6ivXc1KOphKkmQ6RcLY26q8e1scqexrZt7veOeN1TalZQ3Ee3YgkQ9uma597iaN2Vl&#10;Py1w1IW1R0UpNaM2tRuo7KINnap64FR6VqEd2jyR5O3gHuTWCJf7R3weZkA45PQ1oaFHHZt5bMG5&#10;/I1heN7M0lU1SRYttSkOoui53KcEn1rpLK4lT5pAH+prnGtF88uh/izmt/SpFEgWbldv5VjN3YKT&#10;6mtdQWt7bEvGGOOves6XTLdmDx5G0Yx1A960IpolhPzAY7VWlcxxvJklMVpRjymdRJ9ColrDJHtZ&#10;QSPWlsHCSPHHk7elRWuoRzAMyhB6k1ZtFjcSMr4lYcfSolTfMLTRlxZlDgseM8+1aJubd4B5mx0P&#10;cjtXNsswDCVgSOc5qeNo5rMnzQrR9B60+RKWhSdy7ZWcKNJJGwZDkkdq53Xr+xhIilH322gYyamh&#10;1JodwDblbPQ8A+9cpqcqXmqO2WwvA/CiNKbHNxUNDrVvtOW3iURgnpjHSrqalYyL9nNsj7uoxkCv&#10;Pka9uNSSOFSoKlBXRaPbm1uVe6y23rzwKxqQs9yVUi9Ejq4xb7fkjVeMcVUW5aGYrwRngjpUtoqy&#10;KXQ8dhRDbK90c4xnBzUrzHdLZGjaSSygSDIBHFaMLFSQx5qKKNFHBH4VYa2DIH6H60NroaczD7PD&#10;NneqkHrWXqGhjeZ7T5W7KOATWpFE7dGBParGGVcNTTY7JnOw+bCQk2c9xUGp225lkjOM9cd63rux&#10;Wchw209/epoNPhMRU9D6ULe5nynJQrIg2AEjtVcs0VyVIIBNdNc6fNCx8tA0Y53DtWFrNjNIPOUl&#10;GXHTqa3Ursm7Q6GNHfrjPapMop75zxVOA/uwwJDDrzUiF3lA5IPf0q0rllzdx1JptukjRuxAJU/p&#10;TcRruBftkCpILhBGcnB9KTVloVyk0EcjHDMwT61geM90c6Kq7XVMA9ea6S1uonQIeuOtPv7exvI1&#10;aRVc+vcU6dVQeqJqQk46HntjqCTP5M8JZ1ICnrk10MWoy2URLwsPTjrV5LG0hlJSFTnjOOa0447e&#10;4jEU8YK9Aa1nir7IxgqnU56z1yWaYrKOc8Y54rTS6O4DqT0NXP7G09ZN8KYH930pq2kEbZVW/E5r&#10;im7s2jzdSMTyKw64q0XhmVdwXI9qUrEcfypsccaylgeD2qDSxieJNKlu2DxbWOOQe9Ycnhu5mjIl&#10;YEr93A7V293wMLkmqqTKp9T3ranXlBWMJ4eMnc8Y8V29xpIdhExxnPeuYt/Fd7PPEj2ijy+Cc9q+&#10;iNa0m01azkWaJRIy8HFedDwnp1jKGktwW3dcda3jXUviRg41KT5VschayX09yJIrdlB6Lmu/8KR3&#10;z23meUfTB61p2VraWsG2O3jA/wB2tOxkSMBgmBjkDpWUp3Kip31ZBYQzlnWTjn5cDmtFdN3n5v51&#10;FFdhpsR8EHkYrRjnVu/PtWV2aKN9Ce1t4oYQoXJ6ZNR3emW80T/u1LFTzilRvnJ3HHpVpZ4wnXIz&#10;2qW2WqZ5xd6Jc296zxrsHfjrUtutz92THHTNd9N5UnDICO4xVB7S1kJ2AZz1Hai44xlHqYtrcY+U&#10;NWna3e0ghiD3xVO9tPKYlVCjuemajsiC/YioaujWMjqbefzk3LgnvVbVLWO4t3Eqg8c/Sp9HHykc&#10;EEcGn6hHwynoaxtZkVYJrU+dPiR4ZCX8k0MeEzkH2rkRodwzYjQn274r3TxxFCyhSwUk859KPDOg&#10;6esSSTKrP6969SjiHGGp5yoSi2onkOn6DqnlmOygYsq/MPatrSfCd3NIrXIOf9oYxXt8en2cW0ww&#10;xqfUDrVS8txG+4Kuc8YHeolim9i1Sn9pnH23g2KaFRDG2QOMCmxeAbuOUSrI+0ZIBPSvQNHYFgXO&#10;D7VfuplVgVw1Z+2ky3Q63OJs9Ma3QpLby8dc8jNUru3vWu/9EQ4B6Y/SvRQ8c0H+rH5VXaOGIGQR&#10;qPwq+ZlSg+5xEn9rKP3K4YA5GOaw5otY/tBZruWTYBjHcn1r0p5o5SVSMZx1281kT2XnS/vC2DxV&#10;QqEtS01M/TJS0YXJz71pwo7A8kj2qGWyFv8Ad3N+FaemeWGBkOKpyVrm6lfREECSSShGU49cUzUN&#10;9q2BgDqfeuotLe1kYMMA/Wq2v6at5b4t9u8frWftFcTUoq9jmrfUFdiu3Poe1WVZvvDORRp2gz2m&#10;TICwzkZ7ZrSeEMn3SCPSrTT2Bzb6Fe3l3EDnNLefc4HJNEe2Nvu4PepLjbJHndtI7UxuV0UEACNu&#10;NOhAhVSxxuORzTJZYhJjcCelSRwtcE7BnGK0hBkvRG/pVwGC5OQe1XNRhtbuBopowQema52FpICA&#10;ucjpVg321C0rYAH5VnyDlCE1qcn4m8IwmZpYWUL6Yqjp1u+nr5WSGHRgOK6O61y3kRo26E4BpbeK&#10;zuUy0isvsa2pRm9DJU1H4TCubxZgZPk+XA4qlNG10wjGa6C80ldx+z4+tUWs7q1UyiMsR3A6VpVh&#10;yoxT194oS+FrhotyIzHqQOprY0zRVt41jlXHHeqsHibyflmDB846dqvNr8ciKwhLA+nGa5Kik0dM&#10;OXeL0JjHbQ5zgH0qN7y3UHy8Z+vFZlzefaZSFO0dPeqU0sNuu6WQevJrmd0aq3Y0XuFJO/5gaozX&#10;6xOfLxt/nWRqGuQ+UyQsMkY+lZlvcSSfMZCy980QdS4pJdDe1W8+0WxUN16D0rm385JF8wkjPJzV&#10;ywZnmZ2kyB0HWrphhlba+3HU13KU4tXMXG+qM95GWPJYnBpmn3n+lApkDPORgmtDUBFHFtVVYY9K&#10;w3vLeKQ5U59ccVvKcbaMlNqWpvXtzPcAIZCwA4qhJatLxuz7Gq+naplm2qCSOpFaEDMRlxgn2rKp&#10;BuzLtd3HWVisaney+oINTxToG2Z46ZqncxMhEqNjPHWkhureNcykbsfKMd62htqLroayTskifPkb&#10;hwa6GPXFWNV3Y4rjYroMQ8gXA5606O8WabbjocCsnKz02Nbu1mdjDqBupN8jDk8DFXmuF3D5AfY1&#10;zNs3yjnBHNWrPUAzkbsjoK3fLOJFuU6X91JjKgZ71BOYI3KgE/hVa0n3sPSl1OT92GXINcN3F2Q3&#10;bcbPIkalhjd2ArmNQ8xrxmwSOxqW6a9kuVCyNsHTnFaVtpwlZVYjJ9aFFbhzX2OU1O4CHaz7fYVU&#10;W/jdCschZvQ966LxH4fCyK/bn61zg0N0uhIu4r1yO1HKuplztvYihMxmViGIB611NrrAt7Xa7EED&#10;8KoRRIqFDkYrI1SXLMkecVcqXNZmiqezVg1rW985Kn8+lVG1C4ljGXOPQGsXUY5N+VzjjNOsrhl+&#10;VstW6SjHQxi+ZnX6cyyWv7yRVb3bFaPhu7XT455XkjYZwCDk1ynnt5RCjtxmtrwtaxzW85uG9xW8&#10;KumxbWr5TO1fW2vrhnw23OM9MVZ0uKOcLMrbuOD2qWXSrJraddxBOcY4rH00yaYphVmZMnqacZRu&#10;TTelmil4xu5oSYUBKkcgVkaHpjTXUUzE8tnFW9Y1BHnbcv0zVKy1RIroMzgAdKrWWwqUVzXbPYvB&#10;NvJNMbmddpIwBXTSwJA/mL8q9+KzLC5iRFaF41AGMDj3rN8T6tIsB8plyxxXgtczOijTtdyOil1K&#10;JbUKrBlfKt9K5maAfaOP9WW/DHvVLQrxruFUmOxQeB61szokCCPdvBHU1rhpck+Ut1FNWR57430S&#10;a4LTWzMMdRXmmqaPeQNl4zjHXFe2awJmuVZMbOhGODUljb2N3D5NzbxsfXb3r2Y1LLU56ur0PBLC&#10;+uLGYfMSpHKk9q6vTr2zuLZZI5fIYj5hnkn0ro/GngSzafzNOXytw3be1cPeeGrmzZudpGD9aU4K&#10;WqIalHoei6dePZ6VD5bMyn5R6V0ejaWl1Mt9GQJBjOG6n6VzngSS41XQPs8rREx8cLyK29E+1W19&#10;5ahk2HJavOmt11CMnKPkb3mtHqLRyfcIBwe1dBprL9lBXaMcVniGK6k+1SYHHNSW/lxCJC4Cs2Bk&#10;1yTOlPU2BnJcDt2rO1W9tVVJLhcANg8VbWZYZDGQMdj7VW1Gzt7sAk9+gqY6M0TVjJmvx5RmhTCC&#10;my6h5lpvVmXjnNSapBJaXKtbRlomQBlx1x61lakpmhYRJsz/AAj+VddNqRxy92Rg+MJXurCOLcPL&#10;OcjdUVjHY2ujRq0kiPgZUDIP5VL9gZtsNypCZ45461cdobSSOKCFcoc5I712za5UNz5mmlsVodIn&#10;a5iuiFLBg0RI4rvbC+lcGC44ZACR6VQtNSkltV/dqfbjFaFzbwTD7UUALqATXHUnzaMIR15r6m5Z&#10;agWQAHJBq5JeQ8ecoII7jvXKWeyzvlh3khvU8YrW+0RySBJMqM4HGea5+V8x0wk9mbkUcM0DLA2M&#10;jpmsjR1aO/m3R7XB+8O9O0dDb3FxFJKCTyD7Vi6DrUi+IbvT7hNzI+FcelaezlZhJx5Ls1LuG5uL&#10;s7GBTuD1qlJoslqwuI1LJnMiq3ODXQalLHa23nBD85wSKqG8ZoGdeMZoVWVrCcOZ6swdDM9rq08T&#10;Fnjc5XHQD0rpJpfkAUA57Vhwag3m+YQuc8g+lXHu1kOR8pqJtXHCLTauWfLDMMHBq3DAqxtu5yMV&#10;nxysQWGKuabdedGfMXaQcVi273NOSxV2eQm09e2aoTLtuD5nPPSt+6jWcbeDXN63b3lpchl+eJu/&#10;cVdN3YSWhtWU2do3Fl7Vm+NZVtraKSIEsxwcdqn0ZpHtwfLAK9T/APWqx4h0xtS04xp97qDXVRmo&#10;SMFZpmLoNw7IXDE5xzW3bynO5jXM6bYX2m22HXc27nvmukto5JIkbbgEUVXzMzpzVrF22EMbGU8E&#10;9a0LaOGaIlZAcntWOVkjjw3zDPWtHT4wkW+GTBbkg1ztJM2vcmFliQHr6U6TT2ltpIyQhb7pJ/Wp&#10;oJVdSMgsOuKswzZXaeCvek2wVzMs7G6t2CySZ44IHWrys6BQfm9c0Xdx5O0ttwTgGoormKViGbGD&#10;1pO71FYnmWNkUqAGPXjpT33AKevqcd6iRwd28jaeKlimCYViMdKmw7akglVkz3xzTAu7O7pUFzGM&#10;kxtjnoKsWcqtHskAz6+tZyiKcbGF4h8P/brd2VAzKOCBzXn9lBqdpqfk3MZVAeGzxivYxFJG+Y23&#10;RnnB7VT1HT4rpfmhQt64oTdrHLUhzGdp0khtlZST71eZfOi5XLeprJ86awdrYoenBxkVfs7zdHlh&#10;7HihaGkG1ocj8Q9PlhtY7hWJVcbgO3NeZat4nSylDZCsibeOpNe66tYx6xE0ZYg7TXzp8WtBbR9Q&#10;YSBgpOc16+GqRmuXqbOTWqOH1bXTd6g25VIJx6V0nhS6+0WbQyP2rz9gv9oAnJUnmu0sLdre1ilh&#10;IIbkfWujER92xySqNyPRXlhSwhY5O0Dnvimr4iFuu2FzxgjPY1QEgk8OxtNw5YJuHY5/lVyXRfs8&#10;MVwVQqF53HgjHpXmcvc1U9rI6Lw94gm1CLcw2NnpnrWsupXguY8j5N2CfavM9H1B7WZ3hYMAxAI/&#10;wrt9MvhcGKSQZbGeehPvUunZhGTl1OoS6WeBo920g9KnsWCkBs59c1z8TSeeWViATnHatNZjHFub&#10;lgOgquRbGiNoxq5G7JU1Zt5ONoPA6ZrIiuJFkUcMpGeO1aELAMNp60SiU2i08ayZqjd2zRSBlJA7&#10;VoQgh9wOVqxIiTrtI5rJSsG5TsG3dRg1qQ5ZeelY7rLbuyr90d8Vb0273vsf1x+NZNiizH8QNbWr&#10;OHZUY9CeM+1Yekag6Xvl3HzoRkZPvXQeLtMN4+4DPvXlviaa+sNWiWB/3eMH3NdtKHNEJNJnrMlx&#10;ayWjklGHpWXdabY6pZldqjK8f4Vyem3V3dReWzMoY8t60aVq+oabdNbywu8G/lj/AAj61lKMou6G&#10;5Ra2KF14euLWSQ2p2FSeB3FQ2slzHuUzOT0IJre1G5u3kaWLiLOQR3FUFjWaZZduDxux0qZTlU0M&#10;uXl2M65mLRlec8ZNU4dW8tvs20nJz1rd1u1hijMsS5BHOOxrFWwjkl8xiACoIxXRCKUNQ5mb2jzS&#10;TSqYuQewrSu45rdjI4/dv19zWNozG2YKpxjn61rzagZYwp+ZAemK5r8sy4bGfJqTW82Gb5GHaub1&#10;DxFIuqCKPPHQg4Jrp57e1uXUmMDB4x1FVLrw3YSSreIBvU5wf88V1Q5XvsJzmloiXwvfLeL5uGSV&#10;WOR6/Stm7ureVtssgQjjNYXkNp48y2UKzAkVzurtcX5diziQcrt4xUyp/aiNTsveO1bEcxeFlkHA&#10;zVf7a0sjsz7WXgc1zvh6/nt08u8lLIvcj7o9atXF1B9q8xJAVJ4H96uWdN3HFcyvE7/wzfG2twvB&#10;ZuSfWtDWZvOZHUbnABAHYd64iPUo1AWNjuP3a0NN8QRW8jGclj3Hf8Kcabi0V0sTX9paamZPscyI&#10;5GPJf5Wz3xWKnh2S0nE6oykHlu+fStaa7026vBcW7qo3A4I5Hr0rca+t1jVZJI2UjOD1/Gu6dZKJ&#10;k1qYdtHlnEjH7uFYcYNTwWdndQzLcKPMII3A8/Wr8X2ZkZlCc9BWVfxyQjdGWXPdfSuZ4iT0NU1b&#10;UzV8PNbvIUCujZ2kHBAqkumyxXQmyzAda3I9R8weSxyfXHWszV55IJjHGxAP3c1MmpmLilsSJMyy&#10;j07ZrRtbrylcyAFvpXLxXcyybpHB9jWn9oLQja2Qw496hKzKUmaU97l94ypzyOuatwStOoikY89A&#10;BXPahfQwwBYcGTuTRaa2lv5bzfePCt1z+FdMYJLmC7Ne+txaDzmAcZyR2PtVSLUXnlKhio7Y7VrQ&#10;X1vqUHkuyrkfe96z7nR2tJy8ZD8cY6EVlGq9mKonFXWxfjl2j94d4xg564qa3t1kRo4TgHuTWZaP&#10;IEcvGxyuOR0NbGgW5ZtzICx5UngY/wAa6KerIUuxRXR2tPNYLvRucY/rWfpdlHHLK7JgE4O4Zrrt&#10;S1O1SA2yKfNHBB9ay7WOSS0bcoDds963n7qC3QisLSOO4SSKNQvY4qa/Fu8qquNxIBwM1Ct+2ZLb&#10;7OEZVOGXNZunNKbszFi2085ryq6tqik0lZnXLbQW9tH5OWJOD7e9K0RP7yM4I6jFRxTsyf6s8j06&#10;VatysgCsOfWohFtGuj0RQj1PE5jY4OeRW3b3CtFgP9M1w/iKNrfWAyqTn723t71swSSrZxk7z3q3&#10;DsNTWqNea58iUOrgAnkDpVtLxpI9yYPHQ1jPG8iIWOfbvVq0YKNucHGKGgUmXvtJdMqoz7UsFzg4&#10;OQfSqcLvE7rIuPSgB2cSBhtPpU8rQ1JmobyNQN5wPWopxDMjbdpyKw76O6kyGBC54+lLbXLRlI3I&#10;B6VLclsPmT0Kt7pckErPGCyn0qletLDHhdyN/Ousj3N1INTNpcd0p3hcjlSK0hVfUizWxwVndM8m&#10;10kVjnlhxWsqr5HzDJPv0q9Lo8kDjzVyM9u1RrCol2kDGcc1tz6jU31K9rBG0pVC3PvVmaFoomCk&#10;5xkVbtraCCYSYHHen6oyYUrjd9OopuzLjsc7HLcx3BZl3Dnj0rWs5vMKr0Y9KWKOJ1JZceuKqXCN&#10;E37vchHQjiiFmyNYmgskgl4YE+gParrtDKMbQretYGnPIx8yQc5POK0Jp/LQuOT2WnUhqXGV0TOh&#10;Vj6etVpZP3oGD9amhMrRFpBjjPNVZ3jZ/mYL9azlT5Rp3JryJ5Y1aNvmHf1p8Fmn3mHXqaZv4Xb+&#10;lWkZmjyOtRrcq1yeOELg8elUNR0W3uC0qkA45HY1Okjfwtz6VNC553HOaLNakyimtTl7yJbNxhQV&#10;qJtSsYYCxIzkYA6ZNdHq+mxXERkB4IxjFee3+nvDqgG4mLOOaI2kzK1t0b1tdh237EX6CtFZcrkf&#10;rWDHvVN3ljZ0+WtCxnDYVxkHgZq7FxRPcsygv5jADGMU+3uFZR1yKJgkke3qMdqjhjIwOR6U5JWL&#10;ualuvmrt3Hkdc9KhjtZoX4cNzzmlt3EQwG5707ztzctg9qhktsu3NqtxaEcHjvWDZ2JjuG8xgBnk&#10;Gt23nI47VFqNrvjaaLIOOazcSXe9ybTtkJ5kUL65q3dbJMlcMME5FcZ9pm8x48HCnGavWF88ZEbM&#10;cEflUOmzROLOJ+JdzJBceXsyD0btXO6D4juoQE3Bh2HevQ/HegrqVg08O4sFJIPP5V5TYeD9ba5f&#10;7OxC5zgcGuyilKNmcsqrpzs0d7ZeJJZCqsTx0BNaYvrq5IVVYZ7gda5jRPB+spNHJK6lQfnFd5Z2&#10;otoFXywePWolTSeg3Uc9ihG1zAdzEkHmrVpqtuXQSSK2ewPStHy0nj8uRAQRXOzeGpIbjMchIZvX&#10;t9Km3Vic2ulzrbeaKVP3eCB6VBdzxhtrMSO2KxL64bR7baFbJHJHeq2kXk998zAgZ5GOPzqLtFuz&#10;djpLW4gG7bGfrnrT28piHVdpHrVTzYolI6mmrdoV5x06elOMmti+SNiw1xb7/KkUEg96a8adUIHo&#10;KzmKtJx61KZ1RCrMMj0o1GoovQxyopMc2DVi0aVZfnkDfU1ipd8F1YgDrSxXS+er+ZkZ7GtIUnIp&#10;tI6z7Uu35+exqvdSQBf3fJ/lVKKJ5o/vZB6GrdtZnIL5b3reFPl2M5NPQx7trjduEZA9qibfJA2/&#10;5TzjFda1vC0O0oMgVx3iL7Tbu+xDjtinzWepk/d66GA6zm9C+ZxnFdloEaix8704rg4bxjdbWBJJ&#10;55rpbTUXis/JjbC4/Wuqk3JArW3NC9vYUl2OQCOc1VuGS4iIiPB9q5vVJpJJGZmOT/FmrWk34SM5&#10;+Zu4FZ1I6EqSehPJoysDISaqrMtjMAuV9RWjBrKuWSSNE+pqhqE0EzbgAe/IqaFVxlZg6fLrE249&#10;Qt2hDKnbJz1FS2+qW8y+XJGpU8Vx1/fG3hzDjOOmetY2jaxNJesu4jnnmunFU/aQ0LpzjzWaO21a&#10;z07f5iqAe3FZF40cSbVAVcc+1WZJVaBWkkB9MmsvU3EiDDcd68lxnHqauCi3ZFS9uEt0MrHn2rl9&#10;U1C6uzmNWC57f1rZuB9oIWQ4QVFezWdtbbI8M2KdL+8Q25LTY5h0mQhSxBqe3nmjjZFPJq1FZNdy&#10;+ZhuvatCDTI0JMmF9Q3UiuhySREWzP06eZGO6TmtuVzbwbmyDjJrLvRbIxKtjHQH0qvLfTXAChWk&#10;Udye1bQcZLUG9DWtrxLphGVY5qLV9KDYdFwM96u6DayOuTGUOBncP5Vo6tZN9kzubf7dqtU4LUmo&#10;9DhrMXFvfHKYXkHPetq7mm8geVw3cjrVC7FxbylpI+Oqk0xL26uj5Sceu0UTkmvdHB3juWkvHACy&#10;kM9O8wSZyB9KhSzkj3NIRv7iqEEly92QJAqKfSpVNtbhzdy7GxWZlHT3qxHcNFODnj1FOtbMtJuY&#10;8/Tg1DcQ7Zj6EnpVexXUlTaNcakDBgMBnjmpdMl2yDBHXJx3rlpwWcbWOAegrotHj3Wwbf07USca&#10;cbF353c6u3vI8fK4P9KbNqSOMErkc9e3+Nc7Jew2sB/eDJycVkm6e6kJUso9K55Mb3OxjuocEmQD&#10;15pr6mFfKk46CuZjhuo3Vml+XsP6VYld5CADt9aiDcXqTOXY6aK/S4TEkmQBxuqCeOOVCsR+brwe&#10;lYUbSQPnIx3xV21kkkRnXrz0rWavaxnK7Ma8S7hvX/eOVY9RSSWbKu7dmp7ySQuzE85NUvtEwchm&#10;yKttpWClZq0ihfQ9iOc80W2ngRmRsAgd61IbcTHcTgelQXdtKivtPGOD6VEJ2ZfLy6mfDLH53lsD&#10;+Fdb4ZhjWGSUSEZ4wTnFcb5ahtzOAx6Vr6HebrlLUs2G6Edq2U29EXFdybVpm+2GJXAwTkDpVSBR&#10;JcjcwKD0qLxHAsN0oilJDds81esrVYbZFVcuRnPX860pUXe7MVsZeteGWuF+1Qh8AZwOg964fWrC&#10;SzBYkDr07V66msNa2hiZBg+orzjxnOl4zbIo0AyCM107aIykuV+6zutK1Hz7h4BJuyvHNbdtFbzM&#10;sBbe+CTnoK4S3maBm+zopYHkjrXSeEo51vY7uViUY5YMcA149SKUbo2lUcTp7PR41EWVLbXz1qz4&#10;gjEckarxhRnHrU7ajmRY4VPXtzVHXZpmdi3KnHbpWOGTlO5tTSV2VW8s2ok9+pqlaxlZDsH0FSCR&#10;vLKooweuadFcKpAZeO9etbQncs/ZxcRkP9/HGe1YeraDHexNGDhsnketbdrcp5RZztPbNEM0ar94&#10;l87hTTaC+hxmnaTqOktIsYdQxyGFalzrE8ICyBRIVwTjH6V026NvvHnGaz57S1mmEjwozA9TUOCb&#10;5iVFxTsZ994xt7PR1hbP2jHA6E1seErlNVsoLuNypR+A3OP/ANdZfiHRLO8twphAJHVR3qbw9aTW&#10;Wir5DAFWwV78Vy16KUbxFKUtEd5cJuKSZzgcnFMiXjOSR7CodOacRhppAUdP4hjBq9bI0JwwDoeQ&#10;w6CuJwaRsmnYs2SxSrtlUbSPyrk7yNYtUuLTbkhuOevvXV22fPPHy9RWV4jsd94L1NxJ+Ukdqqhf&#10;msOa0aPLPGXiJdP1b7EYyvl8jPerdtrqXmiNc+Wqy9Bjr9axviboN5eaitwq7mUdcVyOnX17pcjQ&#10;MoaPGCj9K9aVC8U0Yzlyystj2rwtf297ZjgBgPmGe9aesXP2PS3uEbO3AAHavOvBF1NIzMjqiygH&#10;af6V2Wo2vm6dJG8xLBc7ieorGGGbn5E0qiucvBdapeTvdpJJhW+XNdx/aJt9NhlmzubHI9a53Tbd&#10;NOhEEgLY6ntVu11XTbxjBJLgxnIBFdFSjFK9hRcm+Znb6fJHeTJNzG3ljj1pr+HoYdRXVIGxI3Dg&#10;dGHvVDSnRkDIcjHHPatK+1H7LZrJuwprhnWd+VGsKTmrSNabbeae1sxwc5U+lULKxfEkEswAYcNU&#10;GkapHcxvIrZKelXPPV2Einb9Kw12N1T032MmXRJLbfIs28Lzisl5zHKjDJVj8wNdcJy8W5l3c4Oe&#10;9c7rMEiljFGSrnjApKHcaSSHwzzqjMmdo9a0tMu1YBtpGe+aoab81sEl6jirUdusK5Rjj3qHYuLb&#10;NhXCyb+tZ+uXwhA3bMe9S2sq7SjsST3Paua8cxSRrFKsxEZ5JJ/Q0qa96xS1TLNhqkluZC5xvPH0&#10;rqNJu0ubdTu575NeYR3yyr5ayEle+P0q74c1S9j1JbWZHMR+65NdM6el0ccpKOp6FqDrHw0anJzz&#10;Vi2lQW27y8gDOAP5Vkz3SXMixn5WUYOelaFmzrFgcDvis2iiWKa3vIiFBBB5BHelhTZuCt06VGY8&#10;HdHjLdRiq7TNbSfvBgdqqMS0i0Y3ilMytjd1xT7e8YsQ5+tMhuI5QNzfKewpVt4HkLq5wRTsnuPb&#10;U0Q8M0BimTcDwf8AGqz26RBmhBPHOeaWKMtA4VuR0NLbGXGGPOOaWyJk0RWM6yZU9+ME1Mc7zjJH&#10;tTGhjFwpGFc/zq3tbG9FJ9QOtRdXFzDEnXIz+NPY9WQdelRum5gwXa38VLu2HBXOOlQ46l3uTfaZ&#10;AgG7HpU8Mm5vmJP41TnZWhz0K/pUEFwwGVOazlAzkmT3iQySbZyAwHB6Vn3MUlihK/OhPXr+dWHk&#10;F1lWwGHciktImVmjkI2kcDNDWhDjbVFa2vniuUYA7WwCMdK5H4x+HzrWnG4gXc4HXqcd67u5slEI&#10;MSqDXP6/NNb2Em6TZ1+lVRm4yUol09dGfKOr6RLpuoiOVDkHtXcadbN/ZsUjIF2DLLj/ADzVH4l5&#10;ST7Ukocg8MOua5mHxBf/ANm/Z2umwB1BwSPSvZfNVimYSpqM7PY6zV9ehSFraL5oRhhz0P0qvJ4o&#10;u5LPBbco6gemOgriTN5gYbiWb36mpbWO5VHQjhvarVGLRMqlj03SYor2GI+WE8wdQea3IbcWN6FF&#10;3uVVGVzXFeF7wWkyRTMwwOO9dbHcR3Blm4ZiAOfSuOpFqRFPU66wvUZvJchW7Y5BrUEoRQeSelcn&#10;FGvkJxtGMqwHIrVFwwijZ3GSAD3zWdjrjdnQQ7TtZflI7ir8M+9wpAB7YrM0aSO4gwWwfbpWglv5&#10;ewq273NZMdjWs5NuVJ496uFHBEi/dqhbqArMzDpVi1lYqV3KUA4OayDUszReZCWNZdtIqXe0kdfy&#10;rSgmMkDx+5FcHrn9oWuqDy1Jw3GOmKhRuJyjFXZ3l3+8gJXHSvGfiEt3a33n4UqDwcV6vodxJc2R&#10;WRSJAOfrXFeKvJu7uS1vIwV/hbb0ruwGt0wm043TPOovFz2rB9wXHbtXW2Hia2vLCUyqsjsPmAHP&#10;1rmLnwVDcSvLb3AZV58sdhRa6RLZy/Z0VhkHFdFSjHYmnVlfVGofE0cdt5bIwBbaB1/OtXTtQt5R&#10;GUwSxG4ZzXOeHJ7a1uLu31W1UIflDOOhPcVga9d3Wg6pvsWD2krApgdPWsFQXNZG924c3Q9iuokW&#10;03bBIGGcGuU1W3ulc+QCQR8qgcCqVl4ue602HDZPAIJ4JrpftSs8MhjG1wASvQGumyS1MJ23iznb&#10;Ke8tkZpV7+mBV6C5VrfcTg9cV0msW9pLYYkj2yAZBHevP/EonVBJaxny4vvBeD9TXHKKn8IKUoq0&#10;jpIr6OIl2IzjtUkN5FMx2kkZ5WuQ0u8e+ttwUrjjFbOkW1xHJ9oYF+23OKwk2k0VGomrI6O4WO4V&#10;VUKoAFZk1oIboueVxnHrUU0l3bzRsqBI+uDTdQmuJJomjYEDO73zSjUkrRFJK9yaRIJczBRtIw4x&#10;iuQfS411oSW9w+M5AL/L+tdXC6+TIkgxuHDDsfWuc1C1zNlW+bOQfWu6lC6YT1jsdfDZQm3Vj1x+&#10;NULy3tppN0fmRsvUDoSKh8N3kjSGK4BUE7QRzg1sSxeWdzR/e9K53FqW4nZxKdjG6qWT5mHr1NP1&#10;IXV1p4O8oVYf59qtWqxLKGkVkQnnBq/qEUMtk6qSOAQc/wA6ycry1FCDsZWn3Opx2uPLSXaMkg4I&#10;A9c1JdeLbc2yQyQlH6dM1kzas1pA9qBlm+8PauX1J2W5A8wYJ349zW7opFdD0WxNpbxCUPyw3cns&#10;az/EMsMkHmIpXHQ55ribjVbttsRZ0IHXOART4by5nkCo5Y/xD1FZxo8rvcOdJWRckmlkBSMFwTxj&#10;nFbehJeTQMrQvuXBBI7dql8O2dnb3AZeeM/N2NdpYzRpCzERqqdsdaqpPTYlQlJ7nH3WgapPC08d&#10;uSF7Y71ZsfCdxcSW7XEeVH3l6MPpXaQatAxKx5Jzg4PSrUN8jyjy8F+4HesvaSaL9hzbs4G8tZLO&#10;7aEebhWxx1NddpCwCzT7QxL4yd1bMi210D9ohQk9Qev51zfiC2ks2UqxaIngHtVSlzqw/ZuO+xuL&#10;YwNFuyNvXpWdfXkduWhj6+w5Bpmnam32cK6sxzge1SWtkXvTKxGW6Vmrp3KtFL3TDzdz6nEjxMRI&#10;w59BXS3UbW77NoVV6Vq2cYjkUTRxsV5HHIpdYkgkxhAMCuulV5vdZj7KSu7nB6i91b6qVtNrO687&#10;ucCtrQNOmkTzGhXJ5IatC206GS7MvmJgDueanSVoZ/LSZAVPJAq61LmWwQT+0XBaKbfBTawFVoI/&#10;JlG9TtqQX7JdBXmXa/qetPu763WdLaTAlfoo7j1rFUlDRmjXYZe2FvesHdRkD7w602K0WMeV1x0y&#10;azdWu7yzuwkUe6L8s1lDWmj1PazMOmQaapXV0VHkv5m5cuI2ZNpBFNt5MkAtVDU9UhniQR8y7ueK&#10;2dIghaz2TMu4jrUSpA43dkIbhZR5JIzWZqeoTWr+XEM49Ktrp8sdyzAlk6gk06RIiSXjUjHPFZyf&#10;LozGLncoLqF08DSfeIrF07UWuL+bI+Za6ctBGRhABjBx6VWk0yykmM8DBGbqD3rNSRs5T0LuhXRy&#10;EkbJ7Gt21lKb84x2rnYLMoAyNk+wrRSV42CtyCOfakrXKUrmq8qzRncoIxzWGwjeQqvPPpUsuoCE&#10;bFwaggdmJfaMk9qHoErDbiOZGATlCcGk1BWW33BeR0qZbxbe4TzsbSay9T1BrmYxRAiLPLHv9K6K&#10;bvC5nLRjrWQydcj5vyrSMIkXuT61XsrdcGRmAyM1HeXEsMnlpkADOQeoNTyvc0jdotutpF8vmqrE&#10;55PBNVNV/d+V5fzAms6W388faOWHoTWjbRKpSRiWUfwmkpu5L0voXir/ANnFycsRxXET3M8Fy28k&#10;8/Lk9BXfTWvm2zRxPjI4rnG8KyNcGX7QxyemOc1pzrqKU7WsR6TcvMNuc5HAzXQW8M3lkqM1W0jQ&#10;PJuo2HODzXTaqyJhEXa2BkirhTjJczH7STOfCyCT5vT8qnyOPWor5XTEm7OT0xVWG4Z5ANv/AOqo&#10;qK+xal0NWRDJbFfUdK4XxXaXEUglHTPGO+a7dp1WPbnNVZEjuh5bIGUjniuePusionbQ4jR9RG3y&#10;JoyWBxu9RWpLEEi+0c7cdh0q22ipBJ5nPB4yKmVS4aEqCMVo5dUKMm1ZmB/aZDhM4HOTnpWvYyLI&#10;mN/NYGr2iwXB2DBPJFWNJWbaHVmz7VbjdXLjLubBfZN8xP1q1NbtIuUYZrOKsXDNWjHN+7+ToKTD&#10;cnt4WVMlst7VdQs0PABOKzRcbY/vbTnqKuWLfLk85qWrj5TIlhVHwoAOTwarXhigVZZHC496v61E&#10;beYSj5geQBzXNa1BPqFmdxKFOg9aUaTkYuVkb+n6lE0XMgf1706WWyjVplMat1wO9eH6t4nudFnl&#10;gS4LjPTOPyqrYeM7q+mCySMBxyDx+NdMMLJamiqQml3PoG21eCa3YLjcOuKznllknLq20dq4HT/E&#10;ccKJDHIHZ1yDn/PNbun6pc3sBZFPvimoW3Kkl1O1iuI44ByM/wBa0bYxSKDwWxzXC6WtxPJ824pn&#10;n611EN5FZwnzGBO3j2rR0VKOhmpK4uqaUtzLksCCe46VC2ktaW7GFTn6dapR69LLe7I4JG569jVq&#10;81i8WMu0JK46AUKjC1mc0pXbaZlKszsS3BPY1ZhtWIUtxmsHUdeMk26MbGzggdc1t6G095bgSMAO&#10;xq1QilsOMnbc1rext/42BOO9RatpyCPcuCMdalazkZRslUn1FQXK38cZRhuXsQKmVKNjN1Wnqctq&#10;EptGPYdCM8UJ88Amik54+Xp+VSatYhnHnuQWNXo7HTNNtPtV1dKseM5c9PoK0oQstSnUclodDo97&#10;arYAySqCOoLc5q5JrVjGQqspwOea8K1/xHHNqD/YZJYoc5B3EBven6f4jiVlUyMxB5UN1rd2tsaU&#10;mpHvVvqUbDdg4xTbuS1vYjGyZ4IBFcLoOuQ3UCgyg9sZroLXUoVZVjyT34riqK7OrlVrM5vWNNa3&#10;1BnjXjtVWW62II1IJ747V2d+qzxtNt3sASoxXkvie+ns7rHkSqpbqo71rTlaJxSXI+U2NQdnjXnb&#10;morSaOH5WO4e4rlLvW53+UA47c0+0upWBJbAxwT6053SL5IqWh0OoXgYfu5OPT3pdMvC8gjkYtk8&#10;DvXJX11PE24qxByR6VJ4fv5vtuGwuP1rNRvqyk43O8vLOGaAKvy+/euck0aW0umkEmVLA9au3d5O&#10;wUws27HOOSaw9audU4xA+w9WzVuT2Rm3TUrmhql82xVRjkHJ560T6lb7UjDEswxx2+tc2sl3dXcc&#10;JLJHnBLDtXRJoUDTqysQQOeazquNjRVHq1qNllRYs7ucdBWLczBZAZDkZ7V1dzopmhCwgn19qyLn&#10;wvf+W/yMVHTjk1zQknuROaTtYpLq8UMPy/K3061VTWmkk+8xycdKyb3Sb2zuikvmZJ4JrT0nQ5jI&#10;km33PeumNKDGqvNsXpIfOTdt+tNtS1o/K4GK3EtVSMBlAwKwtVkeO45Xgd/WrjGK0C9nc6LSdT2l&#10;fNXCdMjrWlPcrO3yDK+orhrG/WR9oVhlgMnius024SJQoYZx2rR01YpvmRT162XyWZtwA6E1zlrd&#10;W9s4LNtJ64rvrm0S+tCmMkVyF34aud5cDAz26ZrK8V7pz3lCWxUudXHl/ukVicjk1HpswDFnhX3z&#10;3qa30GbzsuwIU8jtVj7Klu6hl3DNVOsrWiaKd3dlsXUu5d1vtQ9TUGrwFrfzkcHJ55rfQ2n9mFSg&#10;yRnmuY1IK1uzbsKCcc1MJuQpMr7kjtzzlvWqkGvyW4ZFYknjrgYqbSrizuozCXxJyOar6npkMbBl&#10;OCcnNc3N79pClOSa7DVvUknV7q4UL2BNF1rkKuq2pwB1OawL+zZ5AI+PWp7WxMabZEzx1xXZCjzO&#10;5caiR09jr0khVWbIPYjrW/8AaYWtlY43EZwK4aC2ZNrrkAdK3rW4Ekag4z6UqtDW5pz861Na3kMj&#10;lSCc9KtyJKludjFeMZB7VSF8kUSqqLuHQ1N9skkt+eCR0ptWVjOSXcoSiVg24ng9c1ClxBGcSSKC&#10;Bzk1HeNOGKqvyn3rnbmJpJduTgnn1rGFOTlqJTVkdGdVRCBEwbnGM0txqEskPy4Td15zWPbRFMKc&#10;Fj61r2lniIszZPua05LM1bbVinHYl2aZnznkj1qZY2jiMkfBAPI7VaumWGIhPvYrNW+khU+Yp2D2&#10;qqMPeuzO6WhXtvttzc5kDfJzz2rp7K6+zRjzgc47isLT7xb2YrGoXnqO9WdQMsMihZDt9M/rXRKa&#10;TsJXUS9fXKXTbsDBrhPGUYS5McbZx6cgV1rJFdwbVc+YR2PI/Co/+ETga3MkhlPHBPrVX63MpxZY&#10;8OTWy3EiXA3SMcbQvT8a67TrWS8vVgjXy4gOT71zM2kTJeB1UKd24Ed67fwvP+6GULHOD7V5VV9R&#10;813Y1P7FXTbQ3AJc5/v81Ulja7hPygH3rW1q4ZrREA49KwZLiSHIx29aMLF7nYoRilYz5bWXcVUY&#10;wcE1UuV8qZo3YgjuR1q+lzJ5pX+8ar3iiaQSdSa9EhjWhVYgwzu6/SrESf6N5jdMcVYjhj+yJwGY&#10;c5prE+SNy9eopEJdTLuhcLE81vjf1JJo0jUkuYT5w8u4RsEY4Yeua1vKWSMYVcelVpLRFbPlqvuB&#10;Q2U03qjRgjjmAQ5O4ZqKbSWWPbBIVIJPBqCCfySFI5HfNbFldRHhiAe1KwvU528n1qJDEHJWLnce&#10;SBXXeH5WudHAMmJCoqpcQrJFIYjhmUisrQo9S024flpUYHC9ga5q9G60Jd002drp8MiqAzZ5qXdG&#10;rSxytujYcAjoawtI1S4k3CXKuT8gx1q8LhZ5PJ6HHzc1xwjKMzZNWOE1bUI7fWHtbrBQOdrhex9a&#10;wtW8J2mqMslnKqs7jkt8v/1q7HxFokFxPI8g9gfQ0ui6RCqRJbt86H+LmvZjJmVVvVJHHw6KdIuR&#10;C8ikqu7g10q/ZmsBFcPueULjuR3rS1m0jnu2jurUoVThlGO1YdlBbwXixySHeV4Ug9K0Ul0MeRRN&#10;G9h0xmkKkmM9VJrnZtJtpHb7O0gLepqXxXNJolv50kXmRzE7SOx9Ki8IahNeSG4AAQiqk9CpOKik&#10;dT4dX7NCsO8lgMHPatfWLGS/0WS1STaxBwR3rLsrW4+1NdRuVLjtUkWry2s4trzje2AR3Pp9a8+t&#10;h2nzRNKUlHS4zw1olxpkb/aLh5NwGcNW7Gywx/LIdvaq0csigDjY/PPJxUZsJGR0W45zuU+lc0n3&#10;NKaUdtTUiuWjUZVtvsKr+Y0bTLndGcMgParFqYxHHHMPmHBx61JqEaLA00eN8YyB6is2u5tFtmej&#10;LIjSKMH6VOQrWRVHw3HWs7TZ/PUyR/KrNyp7H0q3fs0Jh+T5WPasmtSIyV9yta3EiXKLMRjoT6Vn&#10;/EC4aLStijcsg9MgV0JsvOXcq9fyrEvtNm1Sb7HPIqxKcHjrTS1uVCpZNnMeE1itYi7SB8DkEZxX&#10;T6XPa3TqyRgYONmPu1q6NoOn2YMbBHVhg1PH4ds4ZN9rNh89DVqpzMwjCVtjKvC0OoARE7TwB71q&#10;abfOsgjYD5fvDPNUdX0fVRcLLbqrAHkjriksdF1CO8+0XEg2t8oHetW4tDcuVnW2l1azZKnlRg57&#10;U+9ghuIF+bHYEVj2tjLb3ZDPlZEwCDn/ACau3ET+SqKxLKe1QvdZpzX6GbdSGyYu7Dy0I5PHFa2m&#10;Lvt/M52NyKW8givbH7LcRgqQOe9TWK/ZokgH3OgFXJqxKb0RDHcSRyMmQw7YGKsLMrQg8574rNv5&#10;7XTpN0koO9sKCeRVi3mjnQOmeaylLsU5W0ZfKpKhJGf6VIkjRruByAKjgjAQrvyeopRlWKtkD6dR&#10;WZKXVksU/mLk7ceoqQ4bMZqjJbyR5khclT1XNFvK24q350GiLUlvtHD5B6jHWsx4pIZCmwqpHDDo&#10;avfaOdp6/pVhJUZNrqOex6Uc2orW0M2B+RnGasG4h80qWXP16UyexZWMiEFfTvVC5tm87zAvXA9e&#10;Kdk0T0NMSSAkFsrXC/FW6a202ZoySQOCK7CK7aKQRSLlSvB7isrxboj6hpUkcK+Z5g+U+lTS0mrh&#10;F8rufIOtapPcSyB5GAY8jNUk3NGCMEV1Pj3wbfaLdyPNbsibjk7eBXKRRtG3Wvfjy8t0ccptsl2s&#10;p3DnHSuig1FJhF5ihFCBTt6Z9a5xnyvFLBdeXlWzjPrTtdAtTsIL6LzAJFxt+6fUU+w8VPbX4Hl5&#10;iBwQT1B9q5uz1NVRlcA54BrR0zR5tQK3Q/1fBYYrKUIrcUp8ux6z4e1iPVQggB5HIqTV4LtL0NGC&#10;E789aq+DYdPtiqo+yUAfRq6PX5YVRZoyr7R8yA5P4V57euh1U3OUXck0bUI7cLvVsH7x9DXTQyBj&#10;gPuQ9CD0rjbeSL7GJIoSpblt1aunSv5KvyvqO1Y63Byex16TIyBWBzjGP61ciEa24iU4z1NYEV0Q&#10;8R25XHzZNW4bo/aCpb5TyKcYlG5pWVDLIwJ5PXtSXen+cxm4JHtzVTO1lIlAzx9avabLJIhXOfSo&#10;9mFlsyvp/wC7O0r8x69s1n+MdFt7i385G2yjrgdRVmSSb+0tvlsAD1xWqEY/6zBXsa0oXpsVk7o8&#10;Q121utPYmdXSOXqy5wB71d8P3ZvGe3miUYXbE46/jXp3ijSLbWrH7KYkEjYCv6c9a5vQ/CElvqwt&#10;1LMyjqejfjXocyqrTcw5pUpd0cddaa1xLPbXURWQ/IhI/WuT1PQ5bZpLO6y2D8gJr1DXEf7c8DjH&#10;lsenXP8AhVG+udOvLuOGeIJNtA3epHetLNOxcnfqedeHrX7LcoJoQYgcFWPQV3+nw/aEe2TiIgmL&#10;HUU290e1kn2QoASPnC0ulGOym8jc2YzgCsZN3aZF1saOnebLEbe6ZlYHA3VR1m1+y3axrGhRxznv&#10;WtJJHNdoWIXBBA9q2DBZXW0sUDAdDWUqbS90JSexyOk6XatMY3ttuRnGOK0pLeJbaS3SNkEfzf7v&#10;vXQG2jgjyFXIz2rn/EF4sNhKy8mVtpC9c9K53S5nYqMjEa584eWSrA9GPSk+yeaAI5QrDnPUCov7&#10;Lyv7qTCbc8npTdJnCq/71X5waulRcZXLu7i3FrsYl5Dt7+hquYbeWJ2h3EqM471evJVkRlI6iuPN&#10;9JpWsOJJGe2c9QelejGJLstzodLuLSSCRkmAbdt5PQ1si7uRCFZVkAHyuDnIrk5Dp0VsZnRQkjgh&#10;lzw3rV7QL+4eQ+TEsluO4rixNFp8yGpJG9FPJKgXy+e/1q9MY47FWmVvLfj61iXGoJFcBY/k5+6f&#10;610A1SGXTBA0QYjqtck4pNM2XUyodL0e7nMwvN5cD5O6juMVg6noMEOquwkZ4icoTXX2ltZpKZhE&#10;oB68dDT7uGzZiSSM+hrR1tdTPk93Q5b/AIRD7WNyyDnvmorTwjd6fK4mYSDPDg8j2rtLeZBb4Q8J&#10;39qyJNXuGvBI4KonIBGOBThzNXZHsVvc5uX+0LO9SOONtoOS2Olaum60k9w8EzBRGPxJrc/tGzb9&#10;6wBMh54zWN4mfTWtmmtPLSdzj5RySfUU9Gtjblmtb6Ew161tmCRryx4YevvV231hQGmRlVlPzAHp&#10;XE2Gj3d7A8WWWXecn0BrqofCNxDogMc+ZlHzjNc84K+rM/bO+iOs0O/+3xs0smwgfKT3qvc289/d&#10;hJWPl5+8DxkVS0CwdbAxM534+XmquivfJqUkck7bVblSevvW9OCsaqd46nV2cdrGixmNQV4Joljl&#10;t5/PjO9BkrjpVO9lRWQLg7uvPSpBq1tbxeVuO49ATU8lnYtRTRFFqlw90ZJ3IBPOeOK6FLWO6jAY&#10;n1GT0NUohpksG6VFBIBP1q6Ayw77dg+0cCm4xT0Dll9oxrKyvLG+laRcoW4IzTblW+0PIrHfjBFJ&#10;e+IkjdI2YxyFuRnv6VYvI/tQivonCIww+R39a64VGlaRjKCWzMie2muLpZWlKhSCV3cGr1xcwtf2&#10;8kgBdBtVh0JrI1P5Lsp0Hr61lJ4igjKx3KlGWXapYAc1c4cyJiz0W/vLefRXmKpvThieoFeG6hrX&#10;la9NGbnzDuOBnkV6BqGsRy6ayxSKrleCBkGvNoNJC3ct5OmZXfkY59qxhHl0Yq0rWsdd4cvYp3Ly&#10;OXYfdDcV2WmTzXDLGsgX/ZUE8V5xYXEVkwkuFaPPqK6Lw/4nszeeTbscsORTjTabb2CMm9men6dI&#10;yOsTgEdj2q5dafBdRNsUK3bHTNYmm3UM0AkRm3Y7mugtJh5COp6iuarZvQ6oxuveOQ1Kzm09mE6u&#10;i9m6ioopoTGPm49RXcazZw6lo8sO0NIVyteVpdeVdyaf92aM42nis4wTBe67M6MXDRHIbjHHpRHq&#10;CyS+XJw3b3rl2uJ1dlDZQnOCc4NXog0jo4bcMcjPNKVOw20zpN1urLIy5I6VOZ4m5UA/TisU3Cjb&#10;yxPcntV1F/dmReCKy5A5Sjr1zCt9ajIbqSuaakUbSGVVIQ+vas23jklvrm8uFUjO1c9sela9pfRS&#10;QFdyjHBHeuunolEzlC+o6eWTiCH5ou/vTbqV1Rfk+YHH1FRw3KTOREwx+tX7ezmkjyTkfrTq3vYI&#10;PQigwIgQn1FWoJEl/h2kHmoc+S3IylAJYNLHxWPLuW9jbt5FCfNgDsaIrqESkFlI+tZd7O8en78b&#10;jt6CsjSFmlYzeYEP93rVU4K15ENq9kde10sJ8xWXHpiqcs3ntvSQ57jNV0h3jfI7ufXoKv2qQY2q&#10;F4HfrSdR9BcrK0wdo+cVm2zKtyVcAE9PauhaJGX3rK1S1MY3JFvJ74qoTTWoNtO5Dc3EaKS3pwB3&#10;p0NyqqrR4xiua1KS+VkdomCElSMdPermmzlYVVlO7tiolBD5oyZ0cd0CmHXP1p9vFCr7tgGe+OlU&#10;0X5G3de1TtJ8m1cisZaA0jP17SLe5IlTCuvese3kW2mKtEx+g710ztuXnqKrfZLRpPMbO7PY1cZN&#10;IUYNO6MS5mZmG1TjvTrW8jilMc+Aueta0NjCJNxwyZ4HcVHf6BDMTNDIOnAqlMp3jqU5Whlx5JOM&#10;9fWnx3T7wiFgBisu+SayU5Vvl6Y71V0a+c3xWRSq961Suh88WzpNTZzbK23K9x3Fctq+oMbd1VSp&#10;6EeldjaSxzIY2UMo9qzNf0aGeFvLXa7d6avaxnUTjdo+dvFFp9p1J8qRliPpUWmeHJIzwrjOCrMe&#10;texReDLdS09wisc/dHNaMHhyz2rsh5GME11+25VY46cJXueZ2eiyQXMc0gIOfzFem+HltrayO0gs&#10;V5PtRrejL5eI02jvisOTTb5Ifl3leRycDFZe2WxupRT1Oilv7O3tS0TKx789Kz7a+N1Oys7Mp/hY&#10;8VziafeRyb2k4znH/wBao7u6EMw2M24Hp6VcZ20Q0421PVfDbWaMuY1z2OK6Ga1s7qAoIwK860jU&#10;ZHtEkKqvGc11NhqoljXYST/FgY/WuRwk7yOm0LWscl4y8PNb3PnW6Mg3ZYKO1Z9trrWMAQMfxHJr&#10;1CWFLqE+YMsfWvNPEmk276qzbNgHB56Vvh6rfus46lN0n7uzNjw7rX2gmSIscH5lauqhvY7hCm35&#10;q4Tw1CIJXWMgkdPeu40m0l8kzsu3I6+1dyiYu+lzkvG8iRNDtc7geg65rk7uzub+yDzTM0R5wx7V&#10;2fiDT/tk0kmFIU9Dxg1ymrC7WD7PGriJc1DdkzFaNpmG+gx3amNSuB6HGKng8H2m0DeTj7y4wfzq&#10;bSbhomKMoLZ/Gt4TRrD5hI3diRXLJvl0Z1wpRWpX0TQIbdgvzYzwCTiuwsYI4WC5H1z0rmre8Zst&#10;EpJ9PWtW3a8nUZTb26VhGTe7On3YnT20kcaB2kUDPWuK8arZSmTZGAD8wB65rfFldpbs8iMMDOOx&#10;rmL63Nw7lsn1z61NVuOiZEkqnQ4KW23TOOAvoO1RRqkdzGN24A5Pat/VrdY/lZSPfpWUPsyMDuz7&#10;1rGvK1rGai1sa32WC7tgoj4BznHaoI/D0srloRsQdcDn6VYtdQhji2gDPbBrSs9YhQbMFieuKlzk&#10;bOim7staHp0cRVJhu9zxXQ3YtXgWBraJgePu1ztvqKSOqKpDHvVv7ayyL9eahqTZXJHlsZ+taMvm&#10;ZhjUAjoq4waZpVtLDtjm++OhPcV0YvLadschsd6GjgaT92UXI6iocnsZqk4PTYdpi2ocBmUHv65r&#10;TuoUI/dkFT3xzWStgFO/zieewqc3DRxhMBhjvSaXQ0Ti1axDe6BaXjjegB47UweHVt1Jh2njnIq3&#10;DcNleep4rUVmZAC3PoaXtJLYPYxtdHMSaDO8ZbbncemOlZk3hfzWbcBXoUDDaQc59BSFk5XaDnOe&#10;MVCqSXUUqMTyi58HsG3JuAHpVO5juLAAOh49fSvYo7ePa25QQe1c34n02GRGbaG2/dJrejjGpWkc&#10;9Sm4K6Zi6Ex+zAjIOMk9etR6s7opCq1QaZeS2t35LRBl6fStO+mF6QFiCADHB/Wt5yTd0Em5LQyd&#10;PcRwu0nLnpkdKpXkfnzeZgYHStK5EcDKZMhcYBqqGhkYuhLZ4GOgxXPSkufUpxuipcXUdraLEyHH&#10;qev0rnNXYzW77MjAOK1tUaR5NhgJGe3NZt5CWTy+V3V2XjDqYv3jn/DNrJPdttYADqG71089mzER&#10;yDkdMVR0uzltpdy7foBzVm+a8+8GVVHJwK5at5v3TRRXIrkF1okiTiXhVHcsMPUWozrHDtXbnHNZ&#10;17qUzAojMfUiqkl+s6bNuD0Hua7MPzwXvMzUexYh1YmRYhGuPWtvTmkkZW2Z78CuMZWjlDDk5yB7&#10;1uabqlwigY2+9dkffNI2tqdbdxqoEjR9snHeq/2qOYCOMOp9DUNjeG5Ta0hPQHmta1ijWLzMZO3p&#10;iq5CXFmUyyMwDHcc1A9oFk2qvXrTtRd1nbBwB0qNZwrhjJub3PNRJIUVfUtR2XlkPtyB14q4ls08&#10;ywsxROp29TUMGpMicRliPSoTqk0j9CmeB2OK5qid9DbRbl7VdHMUYkjYkDrk9q5rUI7l4yscQ3el&#10;dBPKrJnzc+oJpVTfAxjUbscNis1UlF2IdNa2M3wZos91cfvm8pRz8vU/Sug1/RYFYpIzKFH3ScE1&#10;y0uoajaTFVkJPQADmpYodUvEFy7SDjIVm7etbNKTuU+XlSNiwtLPTonItwxbowfJzR9vgBMTkr7Z&#10;71lC9ubZhvg34GCAetWNPWPUH3GMrs5I9TWU5Gqjf4T2eDR9L1CEsqEE9x0qhJoo0Mny/wB7bliw&#10;IHKmm6PeG1mNv5mR1GDW8l5uiC7fMzwQ3864tepLpxTOevJHlhDKCQOeRVGK0kvIJZFBIi4NdW7W&#10;yrtdCA3Yik06ztIjNHbl0aYZcE9a6KVVQ0Jk5aHAOvzEdhSRxq6H5h06V158N5mO9gyHpVeXw2sB&#10;KRtyeR6Cun28SHJ32OdsmYMqyjCA9c+lWrqSOS4kh8t0BXchxxWjD4dulLscFccDrk1Ya0aW22lS&#10;GTjGKXtVc0i9DBtoZ1Jy2QeMmrFwStkYXwJQeG7MPStGK1kjYq3YVnagnmfOj4ZRgg07qTKi7amX&#10;NyyE53MO9IkrRzAMDjtV2KL9wZJFBVf1qRo4pbV5NpA28H0NaXM2rk1heR5KFwv171oWl0RdKyr8&#10;mfrXPmJZEZo+GwODVyzaaMD5u1DQn2Og8hZn3xrtweBjvVe2t5EvZZH6/wAODUNrqHluAzYz696v&#10;PINizk4VuhrNwBLoZ2o2sczpcTb43XI254anNDBFqAawlyBjPPC+1WbkC5jKDLAr2HeuVu9N1C3u&#10;BNC0zc/d6DFV03CSja7PQNPklluF+1KGi9cZqHV9L0pdVivWRUB+U5/SuVXxLPprRLdeYN3GB1/+&#10;vW1Z+ILHWIWtWlj3EYwetcE5TjLyKUYuPvMu+INAsdZ0w27IGRfmGOTn1ry7XmvPC+LKO2LWzyDb&#10;IRjbXq2hrNDcSRysfl4A9RUvi/S7XWtGmt5I0LsuEOBW9HFyvysXs1PbdHHaDrNqtisrMWIx3rVu&#10;YbPXLeORlxKDuVga4aDTL/T5Ws5bdsr0cdCK3bK8ms4omLhieCBXZVm4xMoLo0dPcwN5AW1XLgdD&#10;1Brnry91qziknaMjb90FetXE16MXCQiMknncB1robZobyIo/3WH+Qa8eUnGWp1xsrKLOL0HxBc35&#10;ZpYShDcDkZrpBdyTbSY3XPBBHWpLXRYLO+kmjwM847ZqSa8ktJgwSPB+8QM05VCUpq9yzZaJKSrx&#10;R4XOSa3f7Pt3HlyhSQOM+tZdpqrKmWY4q1/a0ZIV1Bz+tZ812KNFb3J42t7d/JVgTgkL3rn75be4&#10;mlngk24OGx61d1Kz+2hZrS5aCZD8uORVB7G5t33uyP5hBlGPvfStEo9y2uVWsJZRtJJhWyc1p/Zp&#10;Achjkc/Wsq4uorPlAY8DODWrp2pRzwhmwT6iovZgl3ZZtbmZCFZehrRxbyfeUj6VXVYWBYbaUlmX&#10;5RRuUl3LE1kGYSxyEjqFxVTybiORpGj4JqaO5YEL/dq3DMJVIxkVSYnFGX9qEbMXUACovOFwu6Nu&#10;/Vas63pM09rJNZg78crXE6Vqk1rPJbSrhkPzdRmtlrHQluxp+JNKNwsbHc2Dyc9KvaHb+WwVpvTt&#10;3phvnms1lUZGec01LlUBcjHoPes3doiVPmlc6MDDYwOO45p3mBvk4yBkGsSC+aP50c7TyV9601mW&#10;RA2ApxUWZbjYnclFB5IqOSPeMj5TiliJYbTkelP2E470mC0KgDZ2vgc/KRUl1HI0W5W+YdqcYjj5&#10;TjB44qRV3L8x5qL6j3ZAt+ojCuSMDk1LDJHKu6PGe9UryKFZDG56+1RQypCvlrgYPFUrinoaGpxe&#10;dbF4gBIg5HrUOiTTRuY7kHZ/CT0FVzO0Q/1nBPc1ds5EltyjsN3XI70S0Mm2cz8WfDf9vaJIkMIa&#10;THBHWvlXxDpF5pl5LDNC67T6V9rRYMZEpGBx+FeZ/EnQNOvfNKonmEEZVa68LXcfdZE4ubuj5cQO&#10;7MqrmpLazMqzddyLkcV1Go+EtXtrqRoLdzGp6461k2Mv2OS4jvLaQoQctjBX3+lenzX2MebWzG6d&#10;YhLfz2YMD610vhO+SFpoZThCN3oKwLG3ebfHGTxhseoq9/Zt5dANb28igH52XoampZx1Honc9E0D&#10;TrjUIxNZvnB4X2rpW0O+WNLiYhHzjGOtYPgNJrTyxA2G44Y+lenOHurXZIoDqOCBkV5NSbUjSk+d&#10;2uc9pMkAuPs8wVWBwynpmusSxtwgZOOPTiuSewlh1BZmj3DPzj2rSOqNETasrM7cIfespSNE1ezN&#10;Y28TttVwnpTWs5IW3MwYdSc1TmYosPlsWZh831qzK+yLMhZv9nPFUua6KSTLSXSuhVu3pWzp0mY1&#10;CDqOork4ZNp/2c5HrXR2Gq20dqu5G3H0rqcdBXdybV7i4to2kbJwO47VFYalDcWn+s2seozyKW5m&#10;bU7RlkDIOdhHf61wmo2OqW85Foh3HuG6H3ranBTiTKai9T0fTbqJvMGVLKMDJ/WrGmicTvNMy98E&#10;9BXF24ls9PEtyQZSMkA961ItQnn0sRvNtLD7uetb0qagiVJTsVNZjt5tWmMijkHafQe1ZeoaXYtY&#10;JdbgsyHhRzmrFpbNHFIk2WOc5zVaWSSVv3MZcKcFCelDqXkKVuxDpd1HFKs8kZIPBY8D6GpdR0uS&#10;8Z9Qt8AZwAo4FWL1/wDiXBERd2MFXGKy9N1zUdPVt8aCM9e+BTl5iiu5zUutNJqU8cO+P7PhXJ9a&#10;vHW5QI5Leb5ifmz3rHkuIbnWL54UIWQ8jHJOOtZekwXT3EjSFtqnIWs21cbdtz1fSZLu+t03ynnB&#10;yTwK57xlay2YjmLOYzJyAM5xVjw54hW0gW3nj5BwD6ijVr1727McoDWxGV/2WrOkveuHJpcz7e/8&#10;6IuikQsMDK4z+FUlhVCWiKnPUZxV9kR4DbR4UHp9arQaDfNcNcKT5QA61sU3oQ/bBECrdfUmsm/t&#10;4b8M6gFxydorcMSrLnhiO9Vr2HGJbdSso6kdxVoHe2oye2s4dASWSNpZFHMQGCTT9FmP2UyWg2DO&#10;Svt6VjPqUiTeTdM3l/xZHI966zR7WxOlS3MUnHGNv8VY1bXtIVtVyooXVvHczpd5aPzMBj1w30rX&#10;s9NubFDcXEimPhhk/wCc1BYpHJG2UDBeT/8AXq9LqNpNbonmgohwV44rnnTTRpTTbuS/b4HVVZlj&#10;DHg+9NgdbsSLH82w4yD1rD10QrCnkSlwzZI9B6VY0S9WxikjkGS4+Ug96lYdtG0pdCzdG4gjmRN3&#10;zD5c98elclr19J9kkmXcZAAMBuldDf6rNHC3mRl1YjoDkc1yPjm1mjsXkgOC5xwccH1rphBpKJhe&#10;19TL8L+KJprmWC4jJGDhuw9K1LS4aXUklhy3zcgjrXPaPDb29sCoHmMPmz/KtEX6w7ZIB5ki4ODW&#10;qhFOxHNK2rOxTXP7PuocEhpB85I4zn1rt9D1Vbm28zduUjlf615RO11e+VM0IXawIXGAB3rf0bUd&#10;kptYZDvfJVBzjHX6VLoJvYtTTe56HNdR28RdQMtymOc1kafNF5pnuZsOzH6Vxep6hqEDNdNIxhUZ&#10;POSB3rmW1DWtUtZLm1lMdsWO1V6r6HNQsPylurCx3vizUrzT9TieCVXR22hQwIOaojWZPNElyhXb&#10;yec1leENFvtRKJdTP9sgUtych1/qa0Q1odVOmXDLuPDcdBU1IK9zONVy+HY0Y/F1rcFLX7QkcueA&#10;W4PvXX+E9TkERZphtzwG6CvP7rwjp63SrBPG4IyAOD9azdXupfDyDdIxUfKAW7Vk6cZO6NfaTT95&#10;Hqc2gLqWpG4UZGcg5709by406UQOPlzg5HSua8N+MIBpi3DS8jByDVvVtdj1W4iSGHDqPnY9acOa&#10;Ts0EoxS5oszfiFq0mkXQvlz5Tr8q+v0rzq/u77VZPtEgaNW52133iSK21LU7ODUptiRrlQemas69&#10;ZaI1nFHYFF9eR81bWcVqZcs5N22MHwuZLrTArclOM10+nW8MZEksauWGCG71DoumQ2NgggcmVsk4&#10;6EVDPqUlvfGC4hUBeR6muZylzsfK7LmLXiyysZdOdmjKnb/CK4fSrhLK2e5jXcwzjnmvStDurfUk&#10;beFOBgqw4xSw+ErG4JuIo1Me/KoR0q4SSV7kSjLmvFFnwpOJNPgaRsSOATx0NdvYsBtHQVzFppbL&#10;IsaLtC9sVvfZ7qMoERugya4XN8z0OunPTU6GycIdvp0rgPinoaw3MWtWuEL5Dn0NdpaOVXaxywqe&#10;9totRsZLWfaFYdSOAacJ2ZdSPOtD51utWk+1FfNKknC81r29+9jauLiTk/dJauV8ZwxweKp7Fxsa&#10;J85B4wD1qU3sd7bhcc44xyPpXU433Mqc2zt9G1+K4smd2DEEgGtEa4osJmVsfL+VeK6nq15pLMsZ&#10;DKedueKsWnjlWSKAp87kbs8gil9Wb1RSqrY9rtV87RhIp2ll3AnvWGzFZAfOO0nHoRUMXiixXQ49&#10;syq23lSev0rldW1v5N28AMflYHHNRGLUwqWSPSNGCwzZkcMJOF75NdF5z+X5cRwBXB6bceXFGfM3&#10;SeUHxnqPUV1LXimxW4jb5uA4zyDW1VSb0M4tJbF1+Iny3qQDVea+TylhA5PH41mfaTcDduwV4zmm&#10;W4kkuynU+tZtqAnK5vRnfZlDjBHGOwrD0aaWLU5InIKg5A9q11tLloDHHkP2rLudOvbYeZJxID1A&#10;rF1Ewu4tHQ/aAr+VnjtVmGZYpNzHgjFcfDfyG5SKTJfsMVvyL9ojjZZCmByPWnKHLYv2l9Ubfm8j&#10;ByKkmkRVGTx3qjZmPy1UvyOOTTb/ACsfysDS5GEr2HSeUwZJI1eNuRnsappaxRMHXGM9MUtu6yJ9&#10;/NLPGdgcN909jWbjO41HTY0BDG6LnIB9KhlRUB5x3zSW5kEYOalmjEkfHepbfUHYxGvgtyYyGK49&#10;ac7sfnX7n8qlm0ht3mjcR14qpfLLDD/qyq+hOad7K4Rn3Jw7t8obn2q7ZzSf6t8H3rmNM1INc+Uq&#10;5YEjnvXQNJHHEXkOCBnip5mbPa5cvVtbiLy5Aox3rlr21FsT5CCQE4GOorG1/XLx7sLp4Z/UeorT&#10;8M3rY/0k5Yn7rirtKxg3CUtNzc0eHy7cbyVkPJBrcghjdQGXPoa5y8vVFyir3IyR2rZtbpERWMih&#10;T0yarnaLjHm0C80+JnBVSvsOhqvHGsTD92WHXpU2o6kiRnadx6jBqtp+oRyj94Np7j0qlORLoEst&#10;mJvmZRtHPIpGs4GjMYUAe1SPqEIYJuUA+9RTyeWC6sCB2qLNsFTscNrttdwXZjSMvGW602bRvMsG&#10;keNTKOVNdttgu25jG7H506azLJ5carwMYruhypanLOEteqOI0xcWohkB+Xgela9sxiAKjj6Vpto0&#10;Zj3c7j2NV4LZomMciA88Vk5KNzeCelzQ0a9d1CtnOe5rmvHkMgkDxKfmOOO1dEkIiPmIuMdqgmja&#10;8lJdSUHt0rGlK9TQ0q+9C3Uzfh/osnk/aL47SGyua6TX/ElnZxm0iK7gMZxyaw77xBBYSG2/h2n2&#10;rgNZ1hbzVlkjlRoicN83Fe1BnG7JaHdjUlK5cZPqKi1qS3i0p5WUA47Vykuq7lGCpI6NmuZ8Waxr&#10;WtTJp1vIY4sgFoxzWdSnczkkEl9uvJGhUlAc571sWGpLcIFmYAZwMVzMenyaZH++kYcnLMfvVp6F&#10;C05SSEbhnOfSuecOU6afY77SkhCxlVAyMiurh8tYlkKjOOwrntDtwsKhl5HTPrW8UkeIDovTHSvO&#10;qX5tDq5dC59uiksnjZRtIOCeorhb5vLumkVhj9DXa2dnHIpWTOKg1Tw7D5bPDj5j82RSc23Yymmt&#10;UjzLWIZLiN2Vs8ZIrzy9llhu3jl3AL3Jr3KXSYraJo5MHPP/ANevKvGenFbhnVAFySMYrppS1sc8&#10;001IwW1byVABLfhWxo+qNuGV3NXEyttuSsrnFdFodxDCAdwkHvxXVKmrG0Kjkd5p97Ei+Yy7QOpI&#10;p+q6rbRQebHIHc9h2rktRvJJIW+ciPHSubSe8uJzCrMUzwe1ZKldhKqloekaZqHmZYSbnb9Paugs&#10;rto1BbknnpXD+GNOvGkSRmYECu2t7WRUHmL9axqLlZrGXMjagvkdNvf19akUGRsnGPpWWvlpyM9K&#10;sJNtAPbrWNhO1yxLhJOM+2Ku288q4U424645rOiuvnBCZOe5q75ucfLgewqZFq9i6lyglwG+YVdR&#10;RMuYzz3FYcrRtg4wcVoafP5W1mU9Mf8A16zburjVmaCbkwHB49aqaxEkluWVAeDmrlwwkTK8/Q1U&#10;mbchj/nWLlfUzqRurHCyW/8ApJAXbzjp0qxDbPGfUYyMVe1ZFhl8zaPfnvVcTbkBVetbqTscqjY5&#10;vxZ5sSsysRgHjHFcLPq19AP3Tsgzxg8V6RrkkJgMcgJLcDHrXD6nZwxlt2Rk/LkVrh6sb2aC0lqb&#10;PhTWLS8Xy7sFZ8dSc5p+qfY1lZ0f5V5BP8q44q4fZaglu5UdKpanNd2zLHPJwTzk9673BVImnNFp&#10;aHWLNa7vNMwGBxzisPVNaaXdEAAmeG6HFYqPNcKCHIA4qvqCLHFvLEt6Cpp0XHczqS0LNzfW3lMo&#10;++R1FZDmRZPMQnHtVPzvnxkkVoWtxblBHtO7vk11RpWJTXQktLks43An3NbZ2LZBk+8Rk1jxW+9w&#10;VI/EVqxxNHDiSTg8j+tauLS0C90RWeo3dr82OM9D6V0Gm6/utj5j7W6+tc7fTboPLU54wOKyGaeH&#10;cvzYx0p82g1NrQ62S++2XR2y7qbcxyIpkz2/SuV0/Vvsz4dep4IHStN9XuplCoVFZVLlJRt5m3b6&#10;ksKjevQc1LNfwyoWjAB9M9KwAJWiDSHqOuKjtI2Mh3OFU9yayUU5XuNzvodTo5luDuYn2z0xXWWr&#10;28EG2UqD9a5OwnDQgWbDgAZzWiIzLHtlZyf605JLYa0Ran+xi48xDG7ngHHSkhmVZBGASp64qG3t&#10;oA3zsM+ua1RYW6qJ4iSeo9qm7WjCK62L0Wj2d3bhiB0ycHrTLTRPKR2RQuc1ZsrqR4fLjABAqe1l&#10;uRIFJIGfyriqxk37rNbpPQt3l3DazLJGd3bkc1saZqO8ArgccZrhrm6S6nWF38mQg7QR945q7b3E&#10;9vbBpOcnG4UOL0JlJXsdvLcx3CFc4YVnzTX9mrXHLxr3A5ArJsb5J7d5UfJ6H1FTX2qPDZIN2VPB&#10;LH+taRjfQNDp9IuJJPm8wsGGRk81dutrgDdhgfSud0qRZYIBHIqSIOme1aS+f9pCMCFGD9aTirii&#10;+pr23ykKehqXUIYfJJQAOfbrVOdgqxMxYHPIPWrC/wCkFWXJC/rWbjbUtcq3Rz/2tlabzoug4Bqj&#10;qUC30aTW6rGzcMR0NdPrVgtxbkqoVm7gdK51ILmyRY50bb/CccYqVKUHch6GdcRsESBR061BfS+V&#10;a/Z4gCvGfatW7RNm8NtI4J7VkvCcBwQUP6130pcyuVdLUoo25MoCD71JBfRxkefytPHlq5HIFV9R&#10;tE2rk4zW5nqzUK2dyq+XMRyDn0qsb54i0UwYxKeorDhvIbFljafjOOavXWowSQNFbt5hZck1hNyj&#10;uTFO+p0OnalFuURDcvTmtyC7iaRopI0PHJxXnGnXJt87mPDZ/CugtbvzY1micH5tpx7da4qik3uX&#10;FpaNHVy6fpOpoIrq3VmXoemapQ+CtIgu3ubZSpY8+tFncDapHLD9K2Le43RDccN9etc7cu5coRnu&#10;ib+z3ESeS4Midd38QrE8StqkKK9vCzqCN4B5Fba3Sxt94/UdquG4t7g7XUN706dRwd2HI0rI4nWL&#10;kPpiyyKY5Qo6DmuYh3SSjoRjODXqV5pNreREKoFchrOgtYWzTtEAqEnK+leh7aFVb6kOMrWM+whh&#10;EgkkChh054qxe6qls/yNtVeorAjuXuZz5BAx2rn9bF4twWeVjj34rmdO8h02ldne6br4mYq0wPOA&#10;T3qe7vjKACrE549683068ZMNGTu/iPWu0sLpLm0jYEAg559azlDlNFUvodLYsJIPukMvUVIZEfAA&#10;O5etU9OaVshckEjFXwpjUysgIz09azW4KV1YfbyNEWZWIXGRVpn86Pdv3cVhzm+/tBGgUNauPn55&#10;U1ZHnq4McmB6GqcbFxkmWLiNJExIo46Eio7SKOCRVTbtzkKDjFVRdBmZJlIbtnoaWK6jMGejJ0I6&#10;GnZ2HypmtNNIJ49rOg6HaO1XLe6cIyhiffFY+n6tHcRsAMEHA5q5bs2euCTWsVpYjrdGskiTRgNw&#10;R3plvcmCY/NkY5qCfhfkxyOlNSPfHvGflPSpcWU2rWOktLlZYvkbP0rlPFGhrvluo9oc85FXbSUx&#10;SgqcD61sNsvISjc5FKLsydNjgLG8VoBDuAZSdwzVPVrydX2x9Aag12KTS9YkLR7VYkgqOv1rI1DU&#10;5iU2wl1J+bBxit0hOSSaOw0u48yyQtyehrXgdZo/vFT65rkfD0ztEWkbaPSt6CXqece1Q1qTG1jU&#10;ivmUeXIMnoCKtxX5Q4Y5B61jLIHYY6k4yah1KaW3mUYOD1Ydqm1xqSR04J8xZONhHzVOgDKNhBrJ&#10;0+Sb7IvmHgjnip7ZnRlfJ4PIrJpA7boy/Gn2m3KyIG28ZIPGK5VtTuGYqJCQa9JuAt3bSQyIGJHA&#10;YVwCaNN9qkATaNxBB/hNUmZYhPluiC71aZLUFnJYdKbputXLuIvOI3HuaNX0qYTqr84H0FFrpsbF&#10;DIACnPB5JpuzRxuUjqbLV2a1+z3BBkzww44qzqGjW97becjYIGawZbdP3bLIBgc5rXsbiWO1Ee/M&#10;Z6ZqIycXoOLd9Tm2toVLwLg84Jxyaxdc8H6PqVnKscaQXW05bbndXV6nYM04u45AhyN3PWhEt2gY&#10;Bgd3cda3Vdx2G530aPEjb6Rotk0U8kRuI9yhR978fSofDeuRqCPupuAA/Guh+JfhFb4tfWoEcnST&#10;C/ergdM002RMFwWSYN90969BJThcpu3wo9bla3s5Y5VT91IpZWUc4NdLpOqHy0KPkEYweted6VeF&#10;7a3ilPyqpXk8cV2WlQRrZR3ELbSRkr2rhrwUTakrvQ0NYvo1dZ8/Iv3ueQPWmW1xDdXgkQDYo4ye&#10;ao6h5N2Csbc9+3NVgBbTJ5T4JxmudRRUtZbG1dzMLxVUAjHNJqN4xUBB8yjPsapG+jWQSTYbsGWq&#10;E+ot5+7AK+h9K64cvUUm+h1MMUKxxTvIu5gGPsfSrNjJvMhbaFB71maWn2uDCtnHIHpUt7PDZ2zY&#10;kUOeOv3q057omKZ0um3SEOu9QQtZx1SF75l8gqFbBIqra2TNbCaF+oGMHn8ayrpnt7kq3B9fWphN&#10;K7G9Y7G5q7wz2/7t1cn9K55JrhGD7irA557VILkxxM/HT1osoftbsHVznptODR9ZexLWmhfW9aVV&#10;n2+UVADAdOaHu1+URqCGb5mA5FU9Tt2tojCzd/Xmn6RdQyXEUNwAirwG9a2i2prQh3JfEokewH2Y&#10;4dh83+1XNpNc+SkEkfU7X7k12YaOfVXsWjDRDhHBxXNeIYbrQ9abGSMA8cgDPSuqabE2znb/AEDU&#10;rXVRfQ5Tdj5OxFX47IsHlU7XxlgB1rsIrhb7TlljSMs64YNzj/CsFoZLOSTzBgnoCeD+NckYTbux&#10;+mphSvEsWzcTJjJyMVc02dlt1gkzknCsec1dTTrTUJM7fLkHzZXv61NBpdvDdRRvKqjJ2Ddgsfxq&#10;+ZRdjoSfLcI7N4oGuJHQvkbF9f8ACpRrTR6c6SKAjjoR0+hrQSGFztlbjOQG4rE1PT2uGlgtbpHT&#10;OQh9fSrumxQk49CmvluxdZep6GqF/rljZTLbyIHkJGCT8v0NVIzJZzGNx8i8FCcbfxrntQWK617E&#10;oCoR2OT7VooictLpGvrWnSXE6uMgSjK+hHt7VvaJGdJ0KeKRXLAYVsHB9axUtbx5IPs9wZI4WGVb&#10;navfHtXq6aLFrWlxW8RVUjiwFPTcRzWNTlXxMxafPdHnuizzXSvHvykh+XsR9an1Dw3dwPE6uwy/&#10;zMBkHPtXUf8ACKXOlQIzwje3Rh0x6VoaWs6PG1wm9em2ud1UvhNFFyjrucFr+hX1hCjQbm7q5yR+&#10;Vc5qsmox7JSzFh6dQa9+vNFXUrGSONxFKo3RnHX2Ned6xo15DeCG6gBG7BkQYH5dq2VeLiTJSiYd&#10;5qsMehxG8LrMMKQf4gK4Dx1qd7HcpDbyFIwARnnOec17hqnhK01LRIo41G4MGU471zniP4XpdoW8&#10;5Vfy8qG7/SlKrDmTLUZ20R4lBrE6r++KsM88V1PhO8s5Ee6n2HYCQP8AGsbXvCl7Y3n2fBbJIBAp&#10;2j6XcW7NZpGWdxk5GMn6V0c6tdGfNr7x3KeJtJuCsMkL26t8gkCbgT/SsG+uLrStZZLcIx4KsDnI&#10;PvVa2sdRt7v7I8A2ycEt93610d/ovk2Spcjy7lQDn2+tX7RA5XdkT63riT+HGidYIWkXbu6ktiuO&#10;8HX02iXZWfc9sWB27vzrSvIZJLeOMQNcBW4I7VqaJ8PbzW42kll8tMcJnBH40qtRKJEp6+Z1Wp6v&#10;CNEh1fRdoVTtOetcJf2erSzHWIFZmPJOcVszaNc6Xa/2bOZRCDjH8JFThpLeEQncsar0I64rng9y&#10;3JTtbQ5G41rWLO8hvBcEuowV7AelZviPWJdalG0MTj5lzxVvV7We7unSMMoydvGM1mQaXeWztPjh&#10;TnOP0rpjSjo7A6rfunSeAdNnYI0jSEK+dpP9K9StdH8nUEuHn8uFxwAOc15NoWvfZrmHcdoyAT6/&#10;WvVtVv5Lzw/HPbFCQBntxWVV2NKUI232MTxTiPVjI0hdcYDelc09lcLe7reRzuGQo549a7uHTY9Q&#10;0mC7dSHX/WJjke9YviBjYyedEqgAfKQOntRGSeg2upoWl5eWcUcl0BtwM8YxRrLw6g8VwhUkDk57&#10;Vxc/iSaRfs4YlieR6UNeMsYG7lqcqKkNyTVjtdLvobIlYnU9ckV0PhXxOs+qi2t3zj7wPIz714xp&#10;GpSy6/HprZUTNt8wdcepFe2aJoFrZW0TJGFmcDewXk/jXHVgqegRnd+6egWcw8veY1zn0rQgkimO&#10;05BxxWBpExEGw5+X1q5DJukLDiuGUrHSpGgI9sxPv+dTscxkdMgiqqy7vmJzSiYtjrUFx3Pmf4+q&#10;2n+KRfKSA6FCoGAK810vxJdQXJKyfKc8MeK+kfiv4Xtta1ER3BAldP3JPRvb6185eO/C8/h3UTDK&#10;pXngEV7WGgp00eZObp1GuhHrOpPdqZPOBz2FYCXDx3CzJ1VgwBNJsIB61E4YdRXTGKSKvd3Oik1i&#10;R3WW3mKrnPlk5we9acWq3V5Ekc2z5SM8da5fw9bNd6gkZwBWzfWstjqCx7XIJ9KThETn3NK/8Sar&#10;o92sdtcP5aAbA3OB6V3vhzxg2oada+cvkz7vn8s4DA+1eceQuorGzZLoSGB64FQ2008GokQExqnY&#10;HqKmcE0NTezPom2+ZQDJhsZ/CtPT7qGK58tuSOMqcg15l4Q1jUbq3zNmQKNuemAPStObxB9hv1H3&#10;t3GT2FeVOnKUuU2hyrU9nsZFkClW+YdOOoq9JB9ot5EPLkVxXhy9u5IY3GNpGSTWrea61ttjYlW/&#10;vCpdJLQ6NGc9q0dvZ3zMshU5zgnNaGnagjQkbsnrWbrO2+3XCkkDviq1hG8YJXO31rSinJ8rMLKA&#10;3UvEZs7g7m2Yb8TVG88abjhC+OmD2rRu9Ntb4jzAN3qOtVv+Ef0tZcbsEdM9a7/q6M1VqLQqQ+J2&#10;jZirspxnHrUum+KpproeYxEZ49Oag1TQfMQmxi3sOOeMVX0jwnfeaXurgIA3CetY1YqJarSb5bHp&#10;ui3sMlssnmZ3dq1raeJyQjAn09K4/RbU2OVlfMfGOeAK66HyTGrRsC3tXFOCaN1Z9Ctqt95Csue3&#10;IqnDcW91ZsrDoDnNJ4kWMqCx246muduLqK1t3dJcjHINYpXIUfeMvVL63tL1kQhWz1z2rRg1UTW2&#10;2V8gjrmvJvEutIdYdycKxxnPAqfR9bkSPaZS6kcCumFDS7Qoz6HpMLwwuXUAA8/SoJ7tEuBMWOPW&#10;uQ/tyaVWBTA+uBWXr3ii3tbExrMHdgRgHJpxotsi6O/1TxJZ28e9XBfHBz1NcsvjaSfUBC12FQnH&#10;WvM5NUnuQdzsA3UA8VkXUjxSeYHY4OeTyK6fqsdmL27TPoX/AISMQ2yhz5gU8EGrmkawlzJuQsMd&#10;Qa8U8O6vNqlm1nM7C8hG5W6eYnp9RXV+GtXTT5Al8pKk/K2cEfjUVcPyRujZVeZ2PTLqQ7RJEWbk&#10;nG7vSxa5C+2MyHd0Kvxg1lW11ay2/nJKrRk4JU8iswrAspbzg+48MaypJN2Y5twO+sHZmPtyD/Kt&#10;tLj92Hx8x6mvP9N8RQxsY2A3oMfWutsNXtbqJTFtII6DqKdelLdEw1NhJon4dvm9DVO+CrukAyQe&#10;AaCY3G7jPY1PAI3ysnIrkaaepry3GwSb4B5oAyM59a0tPt4BaNjaA33jVR4VCEL8w7CsJLi4spZE&#10;ZmMZPANdFPlvoQ/7xh+PfDc11G7WpKnkAg9q8/h0k2VoGvI8EMc88Gvb7WeG4tPnYDHY15d8TJcK&#10;0Vmhbg546100qri7M5KtL2b5ujOUn1WEXAhRDHAD1I5/SnSapYo4I3A+3GPevPNX1C5WdoPLlQZ6&#10;80+2aVrYmWRsds8mupzuhQkmjvbu4sb9QrTZ4x8xziuo8MJY2dkpWUmRT0xwfevG7GcrMN8hAHSu&#10;t0LVmyiCRjg/drKcLo3pSi3zWPV7fUCsoCA89AK6uzlkmgXOQxFcZo+PsiTFMv1Het/TrmZwu4lc&#10;fpXnSprmOhNrQ20IhAy+XPYdq1LWVXiKudwx3rHTZtD5yfU1YSQtwuOPSiUV0Gthmu6Ws9q8lsuZ&#10;COleLePNL1iHL+SfLBPB9K90tmZX5zRqOm2epwmKeNTnvWd3FnNVoyavBnyHDpVxe3jKQynrg8V0&#10;Vj4bmhEe5mJIypx1r2bVPA9vDM0kCKDjsvWsC+0ia2ZVZvkXoB2rvjVUkccee/vHnWo6bcqghHKk&#10;4b1Fbuj6DbxxxMVVyMYNbWoaJcTOjxr8metTxNFaMFIHy8VTXMjSm05O5p6ZYnzoxDHtGMdOorW1&#10;G1KW+QMFetVrHU41gVo4wx9qTU75rmLAbacYrlnTsbSm9kUwBnA5zU1wkjR/KCGxzUmkwxpGZJDl&#10;jx7VYkbD4UYGaxerNEna5mQG5SUAqccZOK3rEO4O8EYp9tD8p3AZPTIq3any22sOO+aiRUebqUZw&#10;uCvOc+lOtUmxtwdnbNazxpsyqAHNQhVVsdP5Vm1ctJlmxQquGwQRzRcW6sGMfD449qdBMvCkgH3p&#10;5XGWDdfTtWbggcTltWs5irSHLMvbHWueh1JPtBt2jxg/e7Gu4vIN0bgOQxznByawRpdpG5byyHb+&#10;L/61NSMbWkcprulzahIpsWffnLAE8Vzer2F1aHbOrE9eR39K9OgVLO8IXJ9wO1Y/imFZrrdtBBHQ&#10;+tbUqii9jOceqPL9Quo9NtN+SbhiWwp+6PeualuJdTnUzMSM962PHVjcQ3PmDPl5rCs7yPYqrGQw&#10;65r1qUrxujOMrvU6/wCz2MemrHFMoI4A6NXM3Sq8xDncB0NLPdSKvz4HoKq+c0jZ6/SqUeoT95kF&#10;xDHH8wHFZ6szSfKpHNax3TfKVyAamOigoJVbb6VSmluT1DT5XhIJJP0rbmubd4CDgs3Rc9KxLa3L&#10;zLEWIGcZ9K6O30SMwrIsgJPQGm5FPVGfaab5haVuAgzg96wdVaT7WYl39a9Dg08rbtGzSD6DIqgv&#10;h+1WQyy/PuPy+1ZSrxiRrdJHF2enM4Ekmeexq4YRGwbB4611k+kxRoPKbt3pdP0y3lzG2C5Py47U&#10;Rqe0NEmjmbm4zFhQeBVvw9ZtqVwI5OBj860Nd0OK1CshCg/zrW8LaBciNLxmMMQ5Hq1RN8sXy7hF&#10;qT1Gz6X/AGYEMPIzkjHStzTGspoDJMUjZe2etWLu5gEZWZUYHjJrOjsYLxn8qWMkdV3AH8KxpOb+&#10;IqKcb21RPdpat/qMcdCDxUtjdJhYWkUDpgnrXKy291Z3LKJJOTzk5ogW5NxneV+p4oqp9WOnNLod&#10;/Zt5L+YgBBrXtrqP/WEBQPpXG2l1IiCPH41q27STRYXAzxgVFODnI15kh3ifSZNStE1WwUCWNgwA&#10;PU//AKqn0q9+26U8dzCiTchlB6mqWi+JoI7GKGYN8/cdB71vGPTpbWS6R449qhs4Az/jVOL2ZlFO&#10;TTW5g391DprRIIyochuOn41S1m/nlJhjtGliZchx0FRa/ezbQxjWaD+FkIOPrV/w7r+mppEttftF&#10;Cy5C7hzXRGFtxybi+VGt4PvpLmVkli4CBB7V1EkeoRxcSMCpwufSuO8MajafbWFtIrq5zg9q7S21&#10;b7QpVXQsvHqKxq+7Immnqmy9ZyGSJIphuarltMsEuT93H3c1zXi7WU0uCKcR8MBu29qoQeIiy+aP&#10;nD8KfSpUHJXOiUVFLmZ6Cl7G7hdoyehNTlY50ZJFDD6VyEF1JJbLLzuGK6LTJmlhyzYasqjaM07m&#10;R4u0V/7JuPsnzZUkeo9a4rSvtUVgttO27Z3PpXrsSiRTG+CCMc15bqKNb6zPZrtZRIQuDzWuHn0N&#10;HC8b9hrxCRNqkA9qhu0kZE3fMyrhjirgRkQSYI+vrUGgXbXGvtZXkLqrI2yTHyk+ldqfUwl7up5N&#10;43t9Tt7tpk3eTncvrVTwrr15BceTMC28YA9K9T1+1hu5XguICAG25A7VFbeDNPZftMca/Lxle1XU&#10;5ZKzJqKXNeJytpq0UsM4jkBkX7yselaXh3WXS3ifz1KMxV8+vrUHiHwSkcv2izmaM853HrmuU1C0&#10;1jR9O2y2+5GYlZFzzmueWHutAk3dXR6vpt0ylnE4YO3GDXUW91viAVssBXhuleIJLe3hV25/iLHk&#10;V2ll4qj8qCSNsg8EgHpXDOhKLKjU1uzv3vJGlC7hkHkEVdtptx69ugrH0+7iudnTdtyD6irVrdKs&#10;7q69OmK5+ptF82puW0kkY3KxI6HFX0uILm3aGdA6t8p9hWVYzAOx3cEUkztFMWB+UjGBQkjRFO48&#10;G6esha0fYrHOBxz9aq6j4CiuoN3nKJfXFbtndEuVble3tV5LzGA350nKV7mLgrnjXiHwBqFlN5lm&#10;x3enY1e8O6RfxWAhuYyrg8nFevM8csRJUE9s1UZrRcxvGqNVSqykrEOi+a6Zg6LAYlIY54GPwq9N&#10;IPLO5BnHIzS3UfllfLG4E9RUAVZSw3bWHUGs43TNorlQQ7d+FIVT6+tSz2ZlQeXgt3x3qldRypgr&#10;0zkYq/ZMVO5mxj3rRjWmhiaxaSR5ZUYj+LHb3rmXuJEuJInLIufl3V6JMQzFuoNUL/QrHUG3SDYh&#10;7qOhraEkNvQwNNuIVAVdpbGSw9avf2pGp8uVfmzgEGqVz4S1TTopJNOm+0Rg5WNzziuSvtWk/tyO&#10;0mjaJ1++rVvGPNsQpWWqPUIbxTB5gJbAyantNQR5htDDdjkjFcPBrjW8IbhkOcjPet3R9Rju4YpR&#10;xuHJ9KHC2onLY66GGOVyo+p/xqRVmtZgPvL2Pp7Vl213Lbt8pyM8/StW2vBOzITnjkHpWMlZg9Cj&#10;4ysDfacWEeWHPSvL/tD6ddHz4QUB+bI7V7HE4iDLuBGfumuH8caDIZXureMmGQZwO3tQn0Ja5tTM&#10;t9WsnjGzaFP90dTW3YXUflFpFGMcZrz5tKuMebDlCpyF/wAasQ63cwBFlTOzhhT6Aqqvqj0BJk3Y&#10;bCjOVqG/v0dWiYKHRsMfaqGmM19bebCxY5yB2z6VpDSg0n2gMPn5K470lJA5J7GppsjSWiBm3KV4&#10;NWoJ0jYRv09ai0mxit7YqrHGeBnOKnms18xZBJ07etZXVwjexeZTkMpHHOfWqd+POHmRYV885HWp&#10;BdNH+7EJYAdaE8mWNkbgn3wRRtqXdMxtaQC3Mj5AAyMHvXEf25C0sixn7p616NqenfabSSGKYOxH&#10;C55rml8MRN5y3EBjDjOccUNoxrRutEZK6iLix3xbgx6E1iTeItVspQjQF4g/zkdhW7rNt/ZNqIkj&#10;LJkbW9KbYRrcwASR/eXJB7mlF2MFF25XuWdC8RRXrJlcq/3ge1a5tY2nRoQuPQd65FtHkt7xPJIG&#10;W9a6aKO6srqB2X5COcnkUnHsZtPZmX4ktZIna3YZEhwCT0rh7zSTeWz29zgXMDHy5VH3kPb6ivXf&#10;F0Md3oIuo8iRBngc15i+ozzT3C4RZoiNoA4Ir08NNOB1RjouxkaHp0knnWs7OuwfI59fpWv9qmsb&#10;Xy5Jeh4rJOoTvPIy4HXPtUCSTXTrDNKxII2A96iq09C4csNjQs7y4Z2cSgNn9Kt3GoGNWkY5I61Q&#10;jhhMbeXIA4OGXPQ1UvbkLbFXPQ9TxXLGnaROqZb/ALRNxmSNm2+gFULjVHeUxhunHFT6fdWs8TLb&#10;zYlxhgBgVlIsYvHg2sZSecnit6cVKWpLk7HoPg/Ufs9pJ5jkFRhvUVn69e/bLtWhJKq2R6ViaXdS&#10;APbyt8mNu4Hn8fWug0OGGBHN6qup+6eh9q6o0kk2iFKXLyo7LQ77daRuMZKjPbNUPGFyiPDJGpPz&#10;fMR2Heq+lRXk8ii1izETwTSa/bajboy+SHXb1Azg965Ir3rMuNZWcStB5rB2XOxhlc81NBqNxYwF&#10;2APpiszQbxpQVkidMEgluBW2paSMKq717lcf1pOCg2RGV9UJbxz6hbLcPIN7clfStG00h5pQfMG3&#10;I3HHfFT6Za/ufNWGQAe1bunpJHJsMJTeM5bofxrXDVHJO4Sh3MGWSGx1qO3dnErDjjg+mT2qtqDX&#10;NxdzfaSJIweFOCPzrrL+xhmuF+RGl255rmtTJj1JbRhlV5cL+lbyk3EJXT8igqTR27S2+FZR77fy&#10;qvdSNrCqnmIZcbRgYUetdXp7SFGjSBHgwSARytU9MtobO8adow6sT8pHXNKi7Lctqy0OOgtNW0+C&#10;e6XmaBj0PboBWXpcviS81tLhIFMUfARucepFer3ejs1tcX0TMIcFiqjgjHf6VyPhR5LPVbiC4YEF&#10;8oxGML2pzcV7wOUkuW49UvZBh4myeGXHQ1i+I7cae/m7WU9Sc9OK9MtZIbqQqdnmDkY4rG8W6Euo&#10;R7ZAQoGdw9PeqUkxXau3qeT6hcSMizCNjuGSfWufvHH2xbhMemPavTdZso2tEt7C0iCou1ixOWPc&#10;mvM/EFncRXDCNWy3G0DvWsZR2QnN21Oj8N6g32uJY4iyY9M4Fek6fqlxbhGhjYxZwQo5ryP4cxao&#10;NQfzLOTywRhmNe3WpU24W5tIgNoYOvBB964cRrKxpSlzbFnVdYmj04+YoYYynp9K53T/ABJFeMWE&#10;iRyIcbC3INS6yJprSaLcGh2lsocY/wDr1zWm6B5u66hf5+pHoPWsowSR0Sm1ZJHf+H9Smuo5HMm0&#10;qT360zVtQWIkzw7v9o1geEZmtbqSGT7ud3XrXU6mILm14QEgZAIzU8obot6BNbyW4aSMAHp9KdrM&#10;IuGCo2wY4cdBWNqF80Giu8MO2ZE9cVF4fv2uokE0mGbBYHoDUuNtSlNLQo654ZhuIcOnmMfvOOor&#10;n7/w5Z20SMuBKnKOOCfY16OsDWt0dsm6JuQDyM1j+KtG+2oLiJynsOma1pzsjGdNb2OF+wLfXAkd&#10;hGyj7wHJPpWVqwLO8G4lk71fmW8trl4ZGLAjjd1FVII/POWYFm53GtqM7Oxl0K9rbzQJCUfYkjAs&#10;wr0vQybCHfg4KgnA6n2rz9be4jjKYJB5BI4+tdroF1MdIVJGWQRjAz1qpVdbMmEbyN6zjt9T+074&#10;UDlTuEi4DVmXOg2d1Y+SkO2QZAYDkGtKw3JGk3zAnsPT3pt7eK2YLeTaw5461tSaa0HKHVnndxoF&#10;zayyytGslqoO0+n+FcbNfMlybXy1dGf8ga9omhklsZlDgkoeK8kfwvq11fzSQQsMMSpwMdeldF7R&#10;1Zl8OxftfAcEV1HdsqyRthhhc5Bq7fpcW999ktbdpLQAMEI6V2XhuRjYw20sfl3CDaQ3qPetlIbZ&#10;JxcTWiBvuliM5rzZVW5WZ0qlp7plaTaPb6dukBTIyDXPazp0bWk1xcJJgZK5HH1r1COK0ltxEsfy&#10;npjtVS70OO7sHtJcOG/i9vSinNxZUqbsfLmszpbal5OxgQfvY6itazaL7EzswY9RzyK9K+Ivw8uf&#10;sf2jTYVl8tcnC8ge9eH3c1zp108cjKJEPAP8jXoKfMtDmi7O0kdj4Hggl19p5gqMozFn1z0r2TTt&#10;T3SLmTBXrjkA18/+HNQWS7WZmJOeBnGDXqXh6/SO1Z2OVz3/AL1cGJ5r3OilFJaHqOn3imGRpVGH&#10;H3s96W2dkcYbdznNcvoV+14A42gg4O3PIqe41hbHWEtZF2rL3IOK8+aujpsktWdokqqgODk9afJM&#10;sahie/FZRkkRY2UFlIycVV8Qag1vY+YqtleeBmsacW2NNLUpfEG0l1JYUt5QsiuJE9ffFeV/Gnw1&#10;qNzbQzPHI235s4yFHua3dQ1bUZ70TZ2bDwVPIH0rp7nztR8Jy/8ALXfG3GK9SlUlSVjjr04VG2mf&#10;Jt1F5DmN/vDr7VWUK8oXsSK6fXPD+p/aZpfsz+XuPP8ASsRNPmVslWBB78V6cZqSOSE4mr4btETV&#10;p4kkG0Kdp9RWkL+3kvRFcbnnU4U+1ZWg2F1dX0qwb9ypkkdqmvtPOnOlxdMVcMGBPGSKtrQptXNm&#10;0WK31VJ4wjK+RJG/TBp82n6fDMtxbzrI+cPEDkD8awRNJql6sqqI3b5cA9c1WhtbyHVTxJtRssOo&#10;A96xcG1oyrx7HrXhe6sIoGT7PIjAZJ3ZH0qvei2uboSqwVV+YKTg/jXnL+J71LkLuVVU8YH861he&#10;m8iW5Y/Me4PQ1iqclI1urHrvhfXlysJbBxxiurluodQiECKCc5znpXhuk3FwI/3JYYPLjrzXX+Hd&#10;XntQA7liOpbqameH6msaqejO+klisbYxBdxz1NQ2j+cN6qDk49KoPqtgbYyXM22Q/dHvVG11W5lD&#10;RxKEU/dbqaiEOXUJWujfms2Zt1vJ83cZrO1SRrVD5sqBvX3qKOHU45Q+4SA88cfjWZqutyShrW6h&#10;QAMRhlya3U2ZNLozotAu2uo3DLkdQwFSyGZ/M8tgrLnBzVDw5fCGzEaxoidhjvUizmW5cHCN1Kg8&#10;H6VhKLm7mivFK4h1ArEVkuFil+6u7mrWg69LZ25S+Y5UnBx1HrXIeLVktMXccZkBbp2p2h+IrXV5&#10;ooZl2SquCmKwqx93QIzvK3U6LxtrqyWsU0EhUYOQa8r1rxkGDWvmruHUbq674nCOOzYQ4jAUEbeh&#10;HrXglyv+mF927B4PrVYaipLUmrUcZWRtarcNcZYnocg0/Q5ptwldm2A+tJBYSTWzM5AUDOc1XSX7&#10;MCqnI9u9d8UrcqMU3e5seIPEBVDHArKD1J71x8l47SbjlqmvpvMc88UWVi0ymTa2BWkIqJMpOR03&#10;hTTFvIXlkkCALkqxwaq+JrKK3l2qV4Gfvdalt5p4bAQQqpj5yx+8KyLuOaVTuyeKq8RO2hBpd41p&#10;epcwth06GteS/uru4GJPmkODmuXuv3eQOx496ktppG2tuwfbtSkrlqV0eq+GrfWI4UjPmNGxG5Su&#10;Qa7q30d3szcR5cAYdDxivIvBmpapJfpGt9MVB5DsSK9u0GaeW0+yzlHOOHBxmsfZRTuaW5lueVa/&#10;dSWd63kyTL8xXJ4Jr0f4cQyx6akkkjSF+etUfFPhaCa82OwJYblz2qHw9a3tjIIYpZEZTgbTx+VY&#10;TfNHQzoycH7x6fbylCFkzjp1xira3CA5Vjj3riT/AGpcXSpeTmNTySnBI9avaneSWbLBE/nRY++f&#10;vA1wulrqzsVTR2O2hnVoznrVeSC1uFYyMcgHvXPaNqVxMFjk49G9a17iyuSQ4kKxn0HNVypbA5rq&#10;iiG2O0UTfL/Op7zw9az2rLIodmXIb0ojWG2lZm5I6Bqq3XiTfmJU+Zew6gVMqjsPkjJas828S+AW&#10;a7dreMnJ6elc5eeEby0tmEtvtx1zX0DYM0saO6AnHU96wPF8m792U69MiqoV5XszlnhvZRckz5y1&#10;TS7i3O4QuBjI4qx4LLyX8iyLj0z617hc6Lb3WjfvYhkKe1cWnho2Vx9pVQqEZHGc/j2rulVdjno1&#10;JRmlLY7Hw1dRqiRSEEkADPrW3clVAKck9MV57pksnnlZHCBT1zjFb8OrKzom7cR71xct3c9bmjJX&#10;R0E+oNGqqwJB4IBq3Z3mArZIHese323DL24zV1I9nyZ+U9aLWGmzoLe9RwrKR6YFaVrIWNcnGhty&#10;CGYrngE1raZelsKamSTGnc3pUEkZ7964jxVAsbM4U7vauzt5e2RS3lna3cJWZQfwpRlyvUwrUubY&#10;8ofxFFa25hZWJUYHtXOy3X2qcvkgE8V2nivwfFLO0lu2PauPl06e1uPKZDuA9K7qc4nHrf3kXrKa&#10;4YGOMjb3BFa7Wckdt87YOO1Y1rFNAok2yD0JFX7jxDAsAjmJ39OnWpqpS2Li7CWsssTlNx64xmtK&#10;OYk4YiuYl1i1V9zZXPQ1LFrMbDcpByPWuXkudMNtT0CyQGLe2OnHNSWpEk/phuTXKaXqUssQzIQM&#10;4IHPauktH22zyAg4GaxlBo1aNaQj7ozVOQnePTPINZ8dxdTykrwmeoqeG7Duy/fI6H6UnG2glJMv&#10;RICNx4HpmrUJ+Q5B9qq2csciHHJqaW5WIlWH+FTKOhTK0iOp3MCfU1j3RkaQuoIBPSuktZYbhex4&#10;5qLU7WJLKR0UDAyKxSs9TCqmjkLmSBGzI4B781h61JE8ZmSTlM4rJ8V6hJFdMTkBT+FZVvdpqURR&#10;JTs77K7adKNrsyU1KOxleIZhfMYd/APes1dKgtYFdFLMevFa0lpHHMyBWL44zSmxugFaRvk7ZHWu&#10;mM4xVkZwV9Tk9ZtmcjYpUCoLaFkVgRz6EV2semfaplZl+TPI9akvdItIpDt456HpTlV5UJx3OLgV&#10;k+taunAzR+VzknFJq9md5W3DHHJwMVZ0KzmglSQq7AN6U+dNXFBX0Ztad4TMgEmfrXVaf4fCoFlT&#10;GB1PejQL4NKiSLyPbFdTdv8A6L+7U7iM5rlnVkbKkrabHOnT4Vl2IwzkVFeaC8kZMbJz04pCtxHc&#10;Elup5J9a6DS7eSbDeYCAvr0NQ53sZuldXRxcGizRylbkMoJ9OnvV+3020tXLrgEHIxXV3ejtcSiS&#10;STauOlWF0S0FuI1wMetDxEk9Co3scVdW1rNh5Iw+3kKemaytW1fVGARFSOJeFVU4Ars9T0EAl4JG&#10;wvYd6zl0meW0dXibOeDisKuNnfQhO6ZweoXsi253/M4HQetc1LcyzIzK2znnHFdF4q0SaOVgOB6g&#10;81yUyvatyd3rkV14dqWtyFK5q6XLdcNvd9vQE1ppeMxCsAp7kVjafPIWBVQR7d602R5AG8s5z0Fd&#10;E0upq9EakN75QH7w471qWWqs2PLGcH061z4gMigElccmtHR9sM6qeRn171EJKOxpBtuxj6BDqU16&#10;rzIVT+H/AD61p+MtUmtLJLVWMZ3fn7V23h4W9xBGtxbJE6nn296d428H2PiLSt1tII7qH50K9/Wu&#10;5uHNcxpOd3I8knm1C3sPMgkYxrg7c9M05NYtry0ijZB9o+6SR1FdDq/h2807Tha7WdnXOSOprA8I&#10;eHLqa/ngnQh1ORVLltcU5OMU3ub3hC6ddQKrgOq7sE43Cux8P6gw1KSF8qTzk96wLLw3cRqtxGpW&#10;cZUZqsJGtkb7TIwmVzjntWEoKTuOHNa50vil7q7nR0kzEpAKduvWpYLmO38qNkQqvHPTFc7dancz&#10;26/Z9rEc4qW6kSPQBNvDTufu+9aqC5bGkpc8kei6PqENwu3btXHUdK27O5aK48jt2ry/wzcXkLJb&#10;bjIrjdn0r0/TpI5Ut/OKq68bvWuGtT5RU582htPcmDZgHPtXn3jqwuJvELzW7NGpG4MDg5rvrlVa&#10;8ihIBCjIz3NZ3jC3jaxMigBx3x2rGjJQmb3fwo4fR5dRt7KW1vXE6scq56j6VZ06O7e4cxRg+Whf&#10;JPOO9MiP7nOe9WrK6aCYSwsQ2NpOO1ego22MNbWZVnBeXL85PINUEt7y1mZrK7kRD1RjlfyrWutr&#10;kuuM55qjuO7pnnFaWuimWlZ54Nk8anPXHf3puoadBcaHDYtEjCEnkjqDUttPEW2/d9aJmdZvLCgr&#10;2YGpW4LucDr/AIShSwma3jw6qWAA4IrntIvFhK2Vwuwp616/BAdpQ/Mc/L7D0rM8QeE7LVIc+RHH&#10;L3YDB+tVNKaszKUbrTcZ4f1G3WBHik3Ig2nnoK37iSOVFmt2B3c8V51qHhvWNKspVsJnIPJ2jOQO&#10;1VtE8VXdheJBdxgBvlYMvevMqYSSd0XTnyLXQ9S0u8YkK2dynPWtmR/MGa4ix1qza7jD/KzHgCuo&#10;sr2C4jkjjyxA+b2rlaszeLS6l+Dk5HWrmx2xtYA+lV9NT7QMIOfSrk2n3KsrBWXBz05NDsVcEmdF&#10;McikMD+lRzSiQjuQfyqxfRSom9kPA9Kzo28xCwGMVK0H0LU7CNEUYZc1C0ETBnjOG9B3pu5z8uSB&#10;VczyW8yoVJQjrnv6U+W4O3UsRLMwPyhl9e4qK5EkY3RrjPv1FVre7/0mRUJxmrt02bcfNgg54oV0&#10;x9bFMX7M5hkQqccHGM1etLjevlkYAHWqSyQzfK4AYc4xSSXMUIGHAFEtdidWa9vPI37tG3CuU8de&#10;GrfV/wDS0Gy4QfeU84FbFjdrGS6yYCn5vpVa61L948kO14mOSK2pVHBlaNWex4/crd6Zq+ya4aS2&#10;YZIOetdR4d1q1sZVIVihOTk9BXUatouk63E7rH5UjDAAPQ1xd2mm6O5stWhkidMiOVRkHniut1FU&#10;Odwaemx019rUf9ohradhGwzgGuj0i8mLKysHBA9jXnFlA0kf2hFLLjII9K6jSZry2MEjhWRSMnOD&#10;j3Fc0nzOyJdTud1cSMpEm4AN94GpvtEU1myP94DBFZzXtvd2+5WCnHT0qvHIwgI8zcGJ5oaYOa3M&#10;DUoHF/LGsZAPII6GoE0ncB9ohXDcE45xWpqe9Skigtg8EdhViORry32BNpA7VLi0QrTe43w9p8Gn&#10;gxwS71B4BaultjCY920Z6gg1yVvpt7HcFwSRnp2NbVqrxxhVJ3A1ShqbJJaJGxG0bJ8vyZ9OKi8y&#10;SJzGzhk6qapx3TIfmGfY9qnljEkJZDtfGQaThZmiimL9oywBODUUrP5glUg4x+PtWe8t15ihowsi&#10;nkkdRUk0jODj5TjrQ4jUVc0BdYnDFD7+1a8c0d3B5ZwTjg1zkMu1P3hzxitHTJNvGe/Ax0rDW5pZ&#10;WKuoW8Ekh0+6jyH+4SK5jUNPms2HlZaMNhgR0967fX7GbULEyWe37TEpZAxwHx2+tZGh6gt9Y+Xf&#10;QeVOvyOrjBzWsY6HLKKUjiL/AFeO3v4Ul38EZJHAGfWu0ku4ZLNJFIPGcjk4+lYHiPw7Ml8biyhR&#10;4n5dGbjNVpm1PTYVaS1iCH0fOK1dK+wOL59TodW8ybTFjhkCqwOB615F4njjsbmUSc7s5YcZrQ8W&#10;as0lszfbJIzkADfggd68z13U5JWEIu3mKk43HJx9a3o0pR0FO0VY6KC5i2K+4kE4Pcipnl2ybtww&#10;D8re9cP/AGkyFQsmDwCB3refa2nw3qzb5cbXiB+YehHqKUoNPUwUzRV5PtjXrTfvIx83PBHvVLWL&#10;5rtfMjcNGem2qlxNLb2UqNh2lUZJHIqtZSxRWqhe33l9K3VPS4+bXQfaXtzbMzWy/Pj7xGQKW11a&#10;aS/ae4IaQjb8o7VpR3VqsBZ4QQRyehxXOv5bXTSW+Mk8ZqoJyvdD1sdYmoW8WmtdvIFfoB3JFaGi&#10;+IReWyLI+wfwg/1rz/URO8Sxuu0ZzkDvVuxSf7Igt8+YOtdXLaNiHOx7v4Fubi1u3uJcfZuB1Awc&#10;eldna3tpqAfywrRtw3ua8p8F29y2m2rah5hYfKrDg4967/SLi3M4hDLGUGCMYBPtXDKFnoYxlfVE&#10;+seF4bi0YLHtHUheD+lVtN0C6trNliKsgIIDdfzrZg1T995LMpxWj56iI7VwBzis7e9Zm8Y6FbSY&#10;JIrIpJ/rG96r2Ul1C7wzKSpJ2g84q0NWtobgKyjHGSKuebHcyGRVHFYqLhLQ3WsbEE22G3+0MrAr&#10;3xUUMUEji5yjs467etaUcf2uB45MbTx/9esPXdMutPsXbT3dwvIXrWs6iloty4x7l61l+xGcSEBZ&#10;BxtHamt9ke2W4PK7s59K8+Gp38jqlyTgfw+ldLpd9G8C2svEZGN3XaajWGtx8sXsdhpOoW/MG5Wi&#10;YdPWsTXrG2FxJNHHtyc5A4ArJurebTSbhJnKjBAHoTV7+2oJ4QjHh15pX5tgVtpHOHV1trxZF+Yq&#10;QMDqK6nUL1HjVI2yMdc1x13pyyauJLZgxJLHA4FWYtSjhd/tXy7fvdhn0z610U9FYxa1djYg0pZT&#10;5xJ8s/eB7VFLpGlyTeT9mUliDu6YqPTtUkvoiYyEjXjaD2qRrpVG4Ou8dM1Lnyt2IjFPcItPhs7q&#10;NYLZNv8AFjvW1Nb+ZCPK2KMYINY51NGxIVC47ZovdXW3sWulcDAyydTWCm3I1g1exi6ncSWyzWyA&#10;Ed6yZtdtdE0y3junwGbb5nUnJ61X8QeIoVEs1pKJDIMnIHBrF8M31hqqy298VlYnIzwFru9mnG7R&#10;bbjszrdPs57m4Wa3uRLbkbhKh/Suz0KWGSHcSSVO3DD+lcn4Yt5oEeC1dY4P4VJz+NXWGpabdosi&#10;rOrHJkTof61zzikEZaXZ2V5p9ssBfGUccjqM+tclc2lxaTsUTEXGCK6HUdWax09XZsKy5rLttaS7&#10;lKzQAIwwWH86w3RUktNTGXxBImrRWcspKY4+voa7Cy1W3uLB2mZVx0Getctq+j2drcxagroYv4sd&#10;h+NZ3iu9t00YSWQG8dkPT3p8l7JFQbu3Iz/F91ELiSSHBBJxg/1rmLC9WGTdLuK5wD2qPSpn1SR7&#10;eJWlI6nPH507WbRLS1NtNuikxuU11QocpzSkm9Dsl1GwNtEuX3MOoHFa0UbWWkm6ziNm2gjA+b2r&#10;kvB8FstzbSXNwxUY6+npXTeNVtmuo4bbP2eJflOepPUmk3CzbWwXknexYtfEAijEbSNyce5FXru4&#10;sYES4hl3KfvDGDzXBGFw/m+ZwvT3pR5k6LN5jbVOOvB9qwjiYx1RUpNrVHbXeo29npU10C3zcAde&#10;veuYtvFS2K5WImLOQW9at2F1HdWvkMpKEbWzVHT9Ht01J4ZSTDj5c/yqoYtVG00ODas4o65L6y1D&#10;TY7u3gIMgBIB6/j61Y/tdkv1tWi7Ahm5BrM0u3itZEjhmHkFjlT71q3VmrASKyhk6MemKmUop6m+&#10;u5qWhOQvKlT0q/DdLCAJWKrng+lc/Y3d1HE/mspweOKnF154DyblAIHPQ0JplaWOnkKz2zeVIjko&#10;cc5z7V8ifFa2ksvEVz9qQRlmJ+vvX0zp11FaXbASBVfpk9+9ZfizwToHi1ZriaMLcMPvqO/vWlKu&#10;oMwxEZON4o+WtCvVSQbgNp5zivTtL1ZW08KqqGcclTgE+probv4Q6VpFv5sbeamPyauT8Q+Hpku7&#10;aLT42jVfStnKNS9jnhXcPiR2PhnWktT88yovfnrXYxS22rJF5y7tjBlJFeWa54dEekQXHluXAy3b&#10;FdB4Wv7q3W2tpCMDGHbuPSuOphpWujr9qp+7Y9cSSO2hduWAHFNQLc2zSBPvggisdtatI5fIklQh&#10;h0J4NatnJGkJdHBQg8HtWMabRbvsY7eGrK4uRMhKt/EMVqXcdto+gBGAUAff7Ee9JIyoRPC+OeRn&#10;g1pSLDquneTN93HGa3UrbmXJ23OfstO0XU9NddkIEpz5hTjFclr3wvspp99jGjd1I/ir02KytVt0&#10;ihUIo/hXpVKG4axuZY9oKZ+Uk1dOTT90znRjJK61PD7Pwnf6PrVxMluFWQbQRwB9TWD4x8Gatqlw&#10;1xIJJUVOCOgHYV7rr99HdtHCqYDdcHnPrT7a1srIxo6I8MgwwcV1zqyUTn9i/hufKNvFLpt0VO0O&#10;nDK/Ga1dA1iFtYkttTtzMlyhSN4zho27fUV7l49+F2l6tC19pcZ3YywXkj/61eF+JfCes+Hr+O7V&#10;X2wyBgSvoamhiYydieZwfLNGL4g05recttPzE4OO1WPDEzsogG091BHUd60PGE8hnKzRlVlAlRxw&#10;MHqK5/RmaO5C5wP4WHauzcuNlseo6ULVrMKq+Wf41J6H1qS4vLe3Qr5mGzjrXNWK3kqyxpuk8td/&#10;PUDvWbcXnlXUiXRYD1/u/hQ9i7pHeWk6XCLI+WAro9M2rEZkfCkAivM9LujJCfKmZouyrW9perS2&#10;8iwynZG7BdzdAe2fas7RY+ZI9M0zUhhtiHd0JNc7rEJm1Isqtkt2FX/DUn2m5MXlvG68Pxlc+xrp&#10;5tCl81J4gGB6nuDXPKXLItpyicPqUV7Da+WkbFmHGOMVa02/NhZ+RMrSztg5x0rf1nSLz5ZjGzhO&#10;o7iuf1HMMqqsBZvUjFZVJpiTab1NW2sv7TiPmOdrDpWPL4fTTNTSSAsDwc10+iuI7KL7pz1xWdrm&#10;pKt2I9uSDzx2rnUnzWBwWjOU+I8epz6fhYdsYH3hzmvC7mSS1vSJEGVbp719L+Lb7yNAZGhV1dfl&#10;bFfNmsfPqszsMDdwMV24WV7oiurVE7ksl9JMdy5TjoppsTPIwXaeTzUdqPMuFjjAPpWtFbSwTKzx&#10;FfXjpXXpEylIqLZtK4WNSTmu10/R5ZNHiJj/AHmz5gvSs3TrRY5UlZgwz06V6X4fntEt/O+TAH3W&#10;IwBiqTVtQjFu5laB4fgbSz+7j3HnkciucvtOWOS5jjjUsv8AeGOPYV1s2v6ZFeusZMZx0HQj1rkv&#10;FmsPdalELNVX0PTP1rKL94Uo2SZx2q6Be+WblYy0TZIK9PpVzwj4Tm1KB7hQCkZw69x6V6j4SuNJ&#10;vrIWupQm1lx86yJ1P94V1miaJouku8yTRTQSocGPHB961bSYuWaemx5X4Z8Oz2OqsUKknhd3evSd&#10;G0rVwGZfLORwD92nXRsUmH2eNCxPpyCa6rw9+7s8zZ4GR2rkr1eVFJSWlzknN1pl476oDKCOAD8q&#10;/Srdjr+lhCvyIW/jHrW14kW1vLVwxVJRyp65x2ryy+i+z3jTcBB1GOK4IT50VCbg7SOj1nxBc2Mg&#10;k3F0Y/KRzxWdp3imC6vwkoB5Awx4NcF4m1/efs0LYXsPSsnQZJnvVk3/ADqe9dUMPzq7NlVs7dD6&#10;bsntHs0kjdV756YNdNpl3FcWqxtgnHBHcV534QvHuNORbpA8W3GCOlbul3y27jySPlPAPSuStFwd&#10;joTTfkWvFMEkLebHkrnk+1Y2nx2xuDM43euT3rtA6albANGFauN1HTZba/ZArZJOMdMVnCRg1yS8&#10;jqrG6VolCgYxxisLxXJGjCSQY29+ozRALxIFZF+tR3trdXVo3nDoD2rNuSZ1SalGxmWGtLLObf8A&#10;h7+hFXdTWGW1MYAK4ywxjj2rhZlktdWy5IUEf/rrXuNfh8pUVtzfdYev/wBevQptOK1OF0udXsVL&#10;3T2eF5EAUZ9OcdqqaPavHP8AvPmAPBpNV1S+ZfKto+fTHWsi0udYhmPmxtknI2jpU25Wa05RjbmO&#10;un1j7C/PPpTbLxMLibDk5zx/jXLXn2i8Ub9w59P502KOWyCt949uKS5ZdTZV9fI9a0yZbqzBZunf&#10;uKuWkSxvkdK860zX7lTGuxlXo/bBrstL1KO4C5kIP0qvYyNeeD1TOoimIxtHNWhMRCSSc46VnWU8&#10;ZYAEsPyqXU5Gt7N5UUnA6Cs3TtuTKorXMu/vAjncW696rWr2l428xozdORXLzXFxcXbghyPocVJH&#10;LNayDgg1c7WMacoy3OtntLVoSrxgZ746VyOu+FGZHltcMTz6Zq2fEhXEcpGPU1MviaNAFX5s9CKx&#10;g5RZVSlCSued3PhnUSzMxIA/hPep9N0G68reX4U5bivUoQuo2++Rev6Vnf2bKkpSNQykVrz9zmhC&#10;UXqYGgwNG/zLu5wTntXSzK0tuiR5HYgelWbWxigHzmNRjvTZ5II0O192KhyXQ6JS92wtiI4IfLYn&#10;vz2FQ3MfyHy2GT3NUJ7l5D/o8Z5PzYqeCz1GdQxXYgwcMOtRy3dyL3LemS/ZY/3jA/Ss/WNchWTy&#10;92DWtBpczQOrbSxrltT0OUakgZSADhv/ANdCV2KVWUbRsdD4fvjIq7EYr65rp418+3ZCM56jtXOa&#10;VGLW3EaKBj0FadvcSru+bArGcdTpVmrM83+JGhKDLJIT09eorj/B8EdlHJ5agDnAbtXq/itY78bH&#10;j3DnGK42HQJVlYKG2AZ6c1rTi3Gxx06bhJs5rUGk+1PLtAPpilje4udqtnHQCrms2Mkc3zKcHuas&#10;aZbjYG2HI9q0UUiqaeqLtlaFPLHUBRT7/SVmQyLG5461raHpzSOTJvCjpx3ru9H0a1ez27fmxzkU&#10;Vr9DZ0+ZbHkkWmrHbM0luMZycjNbGlaEZrfzI48Becgda9AvdDt2xCI1Knqcc1Ye3tbHTvKQKpxj&#10;AGKzjq9SfZ6O5wMenhbqNUABzjOK6gaXJ5Ax6VQIQXokPPPrW3canBHbDDgEDpnpVzgrCpxagYtz&#10;aQqpE0QPvioLe6gtQRHHjPXFM1O6WRSyycDrzWP9rTeeD71FGg27kNu50cl550OeAR+dR22pIwMW&#10;SGHqawbrUY4oS2P8ayUvImk83ft5znNOrQsJL3rHcLNyDvGD6VpWRXG7aDnrXD6dq1urESTKMf7W&#10;a1bTX4WuDFGwOT6/yrm9gXTpakvjXw4NTgL28WH9RXjWt6Bf2zyfa1KoGwOOTX0Xpt2rRgPjJHNZ&#10;Xi/RYNQtjJ5YJA7VpRvTdjKth3B80T5+0y0WGXazZ5/Kuus7SGa23KwDAdCKW48KzQ3LMN+3ORkc&#10;AVKI5LQ7VViB0GK0rTbWhpTSlHUx76OSLCdBnk+tSWMkKkOX+YdicVratYNcWY2/LKV4+tchqdrc&#10;WZ+Zsr60UJX0Fbk3R219qcttfyw3EZjKsQAKv6L4geOcRNgBzhc9z7VN4o8Mzahcy3Ed4YlJzh+m&#10;frXNQs0TYnTy3tpNvH8WO9elNxktBzbcnY9RtZdPvpSr7WwBlT61zvihINP1kyRwiNNq/MorH07V&#10;PL1g5BKuoxk+nrWxq0wuES6lGVdcDnrisI1OWerGlFpp7kuoThNOkvLYbl28juK8/wDs7X0kklwc&#10;HOQfeu7trSe60uW6jUJblSoTvx61z2q2n9n6V5mNz+YA/HIBrri09ibuUFE5vRryO01B0mkCxqfl&#10;LdKTXNRgu3L2xBCnjHepdX05GljljDEH74x39qTUNJjKI8DBHz86nqPWnzpE8rjdI3/Bl9FOq5Y7&#10;14AzXewyPcPDbwjDcZ57DvXO+FPD9lbWtqy4EoALehFddawwT3guoXy8XDAdK4qk02zOlztPQ6tU&#10;EsUZPzSxjG7GMisrxHOv9nyhvTIU1ee5FvAZpCFVhxz3rndRv4rrzLZcOzDhTXLSi5SO2CSVzmPO&#10;VhwcD61NZyYkB5NUrjy45Cq9j2pn9oW1ihluTtQdDjNery6HO73NW5/1gZcgDqKrq+eRj6VHFfxX&#10;iCWHdsIzz3q9D5JQLj5sZpJg3fYoiQeeyFSrAdPWrUcy+WORmnPBF5wfbhwOGqlfL9n8shSVDqWC&#10;jnGeabSBXNq0v7YW6wuMStJtDHgfStbUIfsKRtcghXxhl549RXLatHp8s4ks4mh+6zYY4Y+oHapv&#10;7QlniWKaR2RThQTkUgWktTXZ4ZDs8xW/2T3rn/EPhTS9VBd4xDKOQ6jv2q26rLhlYYH6VBc6w1nE&#10;xeNpVBHQ0K42rnFf8IzrOk60l0s/22ENz7D+temaTJZ2uWdcSuoJQ8GucuPFWkPJEvlSpu+RmPQG&#10;rGnapBeXqQ7mEi52OV4I/umuTE003czjGMZc1zsk1GO3eOSLbGM85PFb9pfGTDbsjGfXNefzw3t5&#10;ftbQvFDDtBZiMkHuBXX6NBJbRKjSCQhcZrCVJG7n72htNeRMpWReOhqnfaaogM1ooIHJApYFVgyY&#10;we2fSrNnJJHJsxlT1B9KzlT0L5jC84bQHUhh1NMvvs81uVyQQQQ3TBrY8Raaslsbi0Xaw+8P8K4Y&#10;3DMzRspXacHJrOKaY5SUVcZfTm3uBIvy54duCPrV6C68xAS6thc+xrICpc+ZGzFsgj6Gqlsv2O5Y&#10;NuVW4wTwKtq7uYOr1OhvniYKyNtJ64rAu/7RhikcL5sfUZODV64lWIhZMlTzn1q9qixw6WGhkVg4&#10;+6evSjyEqrlKxzem6vdTBo5IiitwGxjFadnGeW3HHp61makzWWnFXgZQTlSB0zTrC9WXYofLd/rU&#10;yT3Qe93LUN3NHdt5bFVBx0pvivTodasArofMTn5eKtu1qtmNwORyT71DcapHDbCRVO08fQ0lN3uX&#10;d9Xoc7p8z6bCYWJEa5yp7Vf/ALW8mNZSWaA9hVTWpLZ4wfLl8yXkEDj8axNVkEdjEq5weQB/Oumh&#10;G7uYTStZHbQaol0AttlAw+VhWrppuYYGFwxkyf8AOK4XQNQ22KKoG9TkH/Guq0zW4Z5BDJhGx09a&#10;2lT1OX3pM6MXluLcI0e7HXnpVOw1GzmkdYsqR96qDTJJMyL1IwadpOkCMytDIzSnoG7e9DSsWpOG&#10;iOkimk2jyuUp8bs8vOOOvOKz7NrqEKk0Z479vrVPWdQazlQgEBu9EUmtDWMpmpN56354DRE5BzVt&#10;rkR4BUD1yaoaXMtxGJGPJ6irlzavIg2jPpxWMmjrpzurk6mOdOPwPpUUto7cKw+tIlrJCQvOcc4q&#10;xDIFlTzQcHgHtUq7RopXRVijZA8TLnnjNW7VUK7WGCOnNWpLeOYj5sN2YVS2vHMyFSOwz3qGikb+&#10;nsY2VexHUVzPxEt5bBTqtmrNEV2zRoPun+9W5Zy4iBxynNWpvLv7CaEAMsi4IPrTpvlepGjPDP8A&#10;hMr6OQpMJyF+7k9R71h+KfFN/JJFcWZuUjPDoV+U810mtWf2O8urea23JuPzAcj0xWXf3N5c+H2j&#10;/s8XDQ4LFRg7evT1xXpRUFqjPnk7q5xPiDzLy384y7ncDIXtXLS2JXaqhnk/u966ttTs54XEcTDj&#10;G0jBBqoY5o4TK0DNhtyShc7T9a6E0c049bmAdH1NXXNjKEbkORxXQadDFYvGzszhjh8jkV2Oi6wZ&#10;rKK1vrIom3k54NQah4fhvH3Ws3l/3QTSlysz5XvcgbR7a6jCLKjNIMoSeGHtVO28JtJe+WylEB+b&#10;IqzokEmj3bpeTJjOQCcjHse1da15Htj4AlmHyt2x9a86pOcJabGkaakjjPEPh5pI/s9qjEL/ABqO&#10;fx9q5K901bNfLaYGTHToa7/V4biytJbiG+Oxc7k7fhXm17qDvJJJcAFy2frXTQcpK5XKiRbhI4lj&#10;ZvMfPCk8it/w/a3Bu47g7VXI+U96521tXvTFe2xV4w3I7gj1rrtGhuGvg1xJ5UW0cds4rWdeKVjK&#10;aPRbXWQLQW5hQoBtXA6e+azrPVHkvZbVmwUPLA8j0FM0pY/KZHYKy42nHBFZd5pl8utSXViRh8YB&#10;6E1yQr3dmEUztbHUAJo22lmXjAPBPrXQWOp3N0XjgwGPy7sdK84jvZ7Bd9wwOwckLgmul8F63Fqi&#10;NJGrRyHhsHGPc+9aKK5rm60WhJq+oTJetb5+cH7wHXHpXReG76SZo0Q53cMT29TXJarfI+uPFcxs&#10;AwxvC8DFdF4YeK2ifY5Zm6ewpV9NhqPvHoLxxpGvlnPFM82PBVnG7+7SaZLHJaqXYcj1rnNSFzb3&#10;7yEs/Ocg/lxXDJdTpjoZ3ivw/Mt013HDtifsCOvsKx7SKSAHOGPr/SuzS+W8ghZ+McNmszxBpKKj&#10;XFqNh6uOxrDmdxSjrdGHNe3ElvsG6ZDwVHNYlxPI0wSD5cdgas2UkkUTh87C54z0zWtp9vYxhpnA&#10;3kZJxmt6CtK5hNuSMu21GbTYmkALt1bI/lWM91Lqd7PPMxKMoZU6YPf610t0tvNGWgBKdfYiseTR&#10;7mG6l8uER7oi69t1ek0YqUrcpQtrq4tphbwkqrHgHofxq/BeTrIRNG2PWsOG71GSTGyL5OoC/wAq&#10;uJq8PlnzfvoOa52tdBqLfobD3rSSrEoAJOTxWnqOjy3emRqCQxPIz1rN0Ga3uGiYrywB5rvbMr9i&#10;XaNwxwe4p3SNIwueL+NvD09gjvCcjGQoHSuJ0a7l02+NwTyexPFfS91pNvqloy3SZGcGvO/Fvwot&#10;Y911pssh3EkxmuiGIT0ZnOEk7pFLwx4lR9Uid+Ux07ZrvYNQ+2yCNYxtPRs8GvGdNtDo+siF9445&#10;DLnbXqHhlZ4/3/34yOAR+Vc9aN5XNIVHaxp6ndFiNOlRWiz0fO3n0NQQY05tshUxsflOOntV/T/J&#10;1C6+0MpaJeBkdDUviXw42pabK1jMscoXI3NgGslHWw7t62PN/iT4sVJo7eymJ2/6xR90+1c/p8+o&#10;64r29vHtWVdpkB4UexrSbwpI4lg1GIpJkjd159qn8Ng+HYZNOmh82HfkP7etdkIRsRKU5vsja8Oa&#10;Onh3Rw8bCZjks59azfH6zNotpdTwxRJcMPLl3Agn0GKdNruky3yWzeZbW+cMDkp/9YV22ueH9L17&#10;w9ZWNhPFNHCpOxexPpXQkkK1tInidze6hpsse19q/wAJzkMK6y416OTSoLgMSzEK6MejdKta14St&#10;9Psvs7ncjrwHHIrnJ9Jki8Pyw+dDI6OJIzvGXXptB65HpXPyJ3XcOaV9i/fXUhAZeBjqO9ZcOqzW&#10;rGNyTGeW21chZzpSmdRuVeMUR2ElxpjXy6eyRRfek56+9cdOmuZpopyfQ6Hwre280TeYxiBHU9Kl&#10;07VLXzbndMrhHx16Vxeh6pZyXLWrBlZvlK7sZHqD/SteLSrMP5dlLJtk+fMnUHvmtFh/eLVRpLQ6&#10;eG/QzeZC3mKvvWjf+IlGn7I1ZWyBz6GsXw4kUTnK/KhO8ryB71Vn1bT5NVuLGR1aNWzkjGMc0To6&#10;3aLU29TqLPUmEe2fJBj+8O/vUY8Qf6PtUbuyrjk1kXs8UzRzWEvmRbRyOmfSuk0DwvHeWpvpl25X&#10;cwPRT9acKCaJdVxdrHH63qxa+WJJHUrySWxXUeGtYmWLakn3hzk8Vwvi3SpbHUpWy5VmJViO1N0h&#10;5jpUslnK5khO51B5+v8A9aqnQUYiVdN3PZINVhEO27ZAo/vVTitLO71PzvLHkkYwOAp9a8tfxO8k&#10;CQSMzEdc/wBavaZ8UNPt9lrdW0riI4Ei+n0704UXYJShI634r6dPD4ddtPjI3DqgztryHSLrV7i3&#10;2Mzk22ARmvc9D8V6Hr1kYY7kDdjbFONpauE1aXTNB8S3UNzbsizr/dwCPUe9VTU43TM6iammnocX&#10;Jd3V7fwxySPbspxy5x+Nepabql1b6da6XG22Yjl5Oa43S30mbWXkjdJY1OQT2FdLfanp9rrkFw9v&#10;I1sI+NnVeOtOdtrFQ59W2dRLJNYWnlr+/VvmYhuh79a1/CF/DeWa7HYoc5B7V5brXiFt7mzidops&#10;Ehic+wFdZ4LvJpbVNkIRmHIHY1k6btqbKcb2ud+00ds+BnBPGfWsDxba6lNC11axlwgyQh5rSjZ4&#10;4gsgJJ9a0bWbzFG04bp7mspS5HdCabVrnitrq1+uqruhkj+bB3jpXdRBtRssybtydgeSPWsDxtJZ&#10;WHiMLuXJbqegOelbWi6rD5gYLt3/AHVHT61tKXNFSRnDqmzZ8EQ6u2ryWsMbXEKjlcc4PTmrnxC8&#10;Ox3+mzWl5a+XJjchxg5rU0DxNH4fjW5WOJpZWC5PHHpXceJ/s3iPwj/adqqmSNcuBzgdxVfVk1z9&#10;SJ35bPY+MfH3hW8i0yF3t8mJdhx0wK81MDW6Et8vrntX2Dq+kx6xoLWvmDzEBHI614/rnw5gddsr&#10;ur7juA6U6eJ6SMHCVOWmqPNPAtxfX2uG1guGQ+SdjD+vtXat4OW+BadQbg4+YnkGum8N+E9MskjW&#10;3jCTx/Lk9TXXaZp/lxncMtjsBSrV77GipufxHG6J4MQW6R+TsIHzADqfUVau/BgdmRo/oK7UAQsH&#10;IIUVrQOky8gHjjHpXI600y1hk0efaPpt5pjLJGWAQAPnqa7vSbzdGvmHJxzxzVHWrWTG+MgADvzm&#10;q2nzrHjzWYGnzuep00Y8nunSyzFc5xtIrMv9Ch1FDIj7H6gbcjNTGRJQF2ttA6k10fheCJXHmNlc&#10;BhSjDndky6iVtUYGh+AtZmhMsK5h5yAOQfWuJ8Q6YNN1CcSq4lUkfNzX0lo+sPHOkYKJF02AcH3+&#10;teSftW2kekaeNZtI8mb5iRwM/WuuWGVvd3POnNwab2PEvHmrSR6SIjjABxz09q8UvW82ZnySfWtn&#10;XvEN1qc5+0MFQcfLzSaRp8N3l1cSwk7ZNhwy+ma2ow9mtQlecrop+F7mG11JXuF3R9Dxmuw1+aMo&#10;JIo9pGOR396qWWgQRXZ53hBnpXZW+nR3ENvCqxlMYZiOg9KHUUpFKDcTjJZYZVSS1LLJj54yM4NW&#10;Ibi9aHYbYrzgZ4JP0r1ay8N6BpdqzzNbuGGflO5lPqK5e6kSe+aFIXKqdqsVwTW91uR7yZwsen6h&#10;cTPI+5EHI5z+FWtP02S5nCzHODgjNddrlr9ks1yQx6nZ2rjJtTltxIitJGz5wQOhpcw7RTszuoEg&#10;kSOOJkeaBNu4/e2+9TtCYowu/G49AcCvM9K1q8/tBBldzHDOT8xFeiRBns0lZ9oI9OKzqOUmaJJq&#10;6O00i3t4Ql3Md4C8g10dnNDqFu0MG1FU8Edq4dGYaQvnXHlNjC7snj2x1rovAyMIGSOZZAD1GcZ/&#10;GsZYeUkVzRcrWE8TW72xQfNIp6sK53xXpYn0fzoVxhcntkelem6hpzSWDSRI0jEcgjiuE8UGZdGm&#10;hkQROByBWdaiqduVHNNJXTPnfVWWLUWibOVPPFdb4BEBlEkaRS8gFH4P61zuraW7300wJILdP/r1&#10;FZ3J0+UM2cD3rvp6RHReiPd9M1q0t7J7dYFRkPKg9BWnoV5Z3LFg4IPQA147pl1JeeXNFOEBPykN&#10;g/Q103hq8kt7pgZwoPQ4zk1x4qUWmdcZe9qe4aVNjYgBI9qPEK+ZAGRcuv8AF6Csfw7ctJZQylsH&#10;occZro2RJIeclcZNeLzPmNKmpzlpeEbY2wT3NRazqDLC0UI/HFJfWot7o7FOCevWotRWSOyLqm5j&#10;261tJ3NITfLY878UTXnmER5LEHtzS+EPDuoXaBp12ZOQG6n8a22iaW6Vpo+MjIPrXXaU6rAiqACO&#10;h9KuE5QWhMabbvfQzofDUkaY2Fz9Klh8PSSIzSRnrnBrpEulUAs3JqeO7j5PBrKcpSZXsUcVc6Gq&#10;Tf6vBA5Iqs+nWHmokg2Nng9K9F/0e5GGUZ9a5vWPDHmTmeGY+wp0mk9TOpTcelynbaJYywbY4s8d&#10;QKB4X2yB1umiHoGwapXMt1YS+Uzso7k9DVyHV2aFFkdSSQBzXTKo0rpk+yhJ6GpY2TW45uGcjuTW&#10;j5jGPa7EriqdrJ5qhsDHrmripEwKlsZ96y55dTTlsimGtBIVWNeTzgU5tPsbknaAH7iq8to8MpeH&#10;Lrn7w5qa3M4bO3GfwpPXUmNtmjlvE+irCd20KinnArnrVo1L7tvynqe9eo31omo2hhcfNXNS+EXM&#10;xxwnerhOy1M7OMrdCpoepxxJjzMe3Wt6x1SOWXaoJz61Rbw15UXlw8E96gh0m/s5d7AlQc/ShuMj&#10;VTS0Zq6rCt0o3MNoOaqTJDHb7Vyxqte6tHDEVkwGHUVFpt0tySVcle2e1EbkuKexfsCIOdgye9a9&#10;tc7lz1HfmqaIjRhWAOO9Pi8tW2oQfpQ3Zji7G1a3EfA29qnaC1mYOUG/1IrIgZice/WrCTHdgE1M&#10;l1KdmtS3JZxA8Rg/QVXksTtOMj2q9FcqgXdzxUjyJIMq3Xtis7mbTRx2rW7RyqcYwetLZQKzDjBx&#10;Wlq0JYljyB0qvYKo3bxWyrWjZjpS96zMvWNGtrgHePpiqlroMEH/AC0H4jpW3qDNtBRDwPzrFmmc&#10;SkM20dR71Pty+WKZft4WtGXaxZCf0reXUGiKKrY46H0rn7dh5IZck59as26ySTA5zyPyp87kjZO2&#10;huxyTTShyp2+uao+I7mOG3LNjcB3q019DaRgSY6ZzntXLeJL1dRYJFwvbBrHnux1bKNjmr7UZy+5&#10;WKru49qiuNSeSMRszbj1Oav2+hXMjbt425zg+lUNYsYo2IGdx6A9a6qb5tzku1oyG5uJFtmVWJJr&#10;Lgvn8w7yQSeta1tpWo3EZ/csR2po0OSMnzsAjqK6YzhHS5Ld3dDk23NsATkEc1matpDm0PlNJt9F&#10;7GtpbUouVyPw61p6TG/kssq8N696znVQ3TueZJF/Z5KzE739T0rV8ONNNdqYssoYZNdXr/hH+0E8&#10;0IFB5HHQ1F4e0GTTG2seSe1CrRt5kUpS5rPQ37aeYMu0neMcdq6GG4b7OPOXg1nWnyzRgxhuRnHG&#10;a276J5I1VF2r3Ncc3dnU27ES2UFxATgeuBXEa/Yx2t8E2A9yc9K72ybadhU4PpWbr+k/aj5mBu9T&#10;WfPZkTjazR5Z4oZtqtCpwgySDiuQuJpL1vLJI56Z6V6hrmkvHA+cEEdK4W9s3t1ZxHt7nArsw842&#10;MJ3b1PXUjj1KwYJJzgrwehriNS0C/s3K3QaS3dzgnrXd+GLVYYfLmOTjt61N4ns5Lm1XaxCAkkVl&#10;zuOg6bclaR51a6QqTKzHcX4HHSuys9BmvNNiVH2/ZkwynnPOeKSRoLXTI2miwgOM4/WtiTV4bXS5&#10;3tMeY0Y2kj1606d3JX2IcbNWOcupJbVfsqTEIeSgPGapyW8l000YjLxTD5sjiuq0jRoZIlu7n55C&#10;Nwz3reS2sFUDEY4wa3dVU5e6CcpPTY8mOhTpkshVc9+uKivdHmurhGhkAfZtJI/I17TJptpJD0BU&#10;j2NZF54TiuMyWj+W/oDRHEpvU1d7HlMc+taTbrttzO7ZXk8fWtrwLdeIBJcfbbZVWQggrzj2ro9R&#10;0u6s1ZbiEuFXqOawrK/fT3dV3BT29K1lCM1oQ07LU7CWzvrqD542CBeMVgWOlXz3cl3C3lyQg4yc&#10;GoI/FM0rLbtLKoPAPIxUnia/uNPtbaRHfbM+1iD1NXShyqxrdS0uYV6Jo7tgSc7iWDL3ps1tHdxb&#10;Zo9w9K1LazN0nmqwyTyGPeobuF7fO5eAeoroTMW7vyKkNqsCiOPIX0q3ErKQ3cd6iE2/DVPDIyht&#10;zDFSxWWxZVmdgwU4H61FPzJhv1qxDI3kqxxtIqC48rlu/b60FLbQqXOFOe/cg1VkMx3PG2APXpS3&#10;jAQuWztA5rj5PFI0xrmyeY3EM2dgI+ZfbPeq5XbQOlzbvdWura0k8xvlA+UrXCav4k1Bjus7klP4&#10;lYZArK1fUr4SMouiYm7ZrNaOdAJMsysOx61qopIJVElZHW+HPECzaqkN/s8ubjJXvXsOhWmkNpBa&#10;GYNIOQ6kY/KvG/A/g3VtYuEuWtyLXHHuPY9q7aG3vPDbyRW/m+YnWJhnetcNZJy0Zy05KUm90jt9&#10;DkFvY3E0khkMTnJzn5OxrptIuPPSOSBt6OMjB4rK8OvDfaGstvAgc8vCwwSPStnTrWKxi3WsZRDy&#10;UJ+6a5Zam9OV9i8boJMOzjsRWjbXEbN0A9KpzwQXaK3KP6g81JBAYvm3AqPWsnqtDa7NaORc4Y9f&#10;Ws3WdBs74NIsaRyddwFQ3t0yyxiJlODzn0qdL8FguTkjmhwdjRvSxyFz4dvLSVnhJaNvvADODXHa&#10;yt7PfI0cTssR+cHI6e1e0RXO1vVfSnPYWLt5rW8b7u+KhSsznlS3seYrLHc6eI7iJWKKCGU4OO4z&#10;VuO2huLWC5j3hOhXd+XFdrJoekvK7+SqlgQQpxmqdz4bP2dl06QDGSMnoafMR7GSOT1CwaeB0ZDs&#10;9MVyc9rHaXYmUkOuQR3rqL3WtR027axv7MBhyHx8pFcb4o1KG3vFmmVlVz/D6e1bwg3oWlpqb1rN&#10;DcW+6RlAbPfqasm1tEthBuDbuQ1cZeeINLSFRaysJBzg1Wg8UCS6gg3sSXHJP6VMaDvcqVrXZ2Ov&#10;wxyLbMqbZMbR71iSaVMytFLFkc4Pb61f1m8aYROuVZeSD61Y0nWoLiU202PMA2kd66KceXUyrSSs&#10;kcNFdNYwywsMMhIzTtJW8uLlZoixKntXdax4Rtb62e5AEbE5GD1+tReF9Hg028VnbKnrWkqitoZO&#10;MrbE/hW6aKa4ttSUI0i5jZhjnHrXZ+HTHNbpdEYk+6R2Ip0FjpeoPiWOJyB1x196iulOnWgSFTtU&#10;9fUE8VhKXMrGsKLTuzfHllQxCj3PYVleItLs9RtdxKoyjKlfWnxXHmWa+YcZFQ3scwsXaFgxxnnj&#10;j1rHl5XudKs0ZGi7Iz9ndipX+Ifyrq7a8htgoXDxkZ3Y6GuL0ppbZ5ZLvhT0OKiXUftEohFwwXOC&#10;OOfpTlJx1sRBLex39zNC6blYHd0qnNEwUSDkA9KqaVPbRQrDEm7PG7rXQWtqn2d97Z3DIrLmluza&#10;MkzPinXA6+1WSsdwPmwGHQ1n69Zy2MayK3Dc8VFpdxI5BboOuTWjTtcpaGtAoZ2jPDDoaltF+y3J&#10;IbKsePao2ZHjV1BVx196fGd/QcjqDQ2rEtHL+Pra3tblbloU8q5GCxHANcYLFibhklXy5F+VQe3p&#10;Xp/jSwTUPC00cke4oNy14jps8tmHt2ZwA2FOentmmpStoDSumYWtaVbW9xG6Jh2YhsDr9a1/D9q1&#10;oJVuFD274IVvu4qxczw3HmW8vDgHZ05NJZyvcyRWbI2GO1WC5U+1dHtnGJz1rcxqTWdpEIrqA/uF&#10;/wBYhGcD2rOupBDqoaxkWWNhgY7fWtm70HUIYDEBIyuMgL2PvUGmeG2xEWyjjqW6fjWPt5NbkySt&#10;oiumk3Wona1nG4ccgrmrFl4WjS6isZ94d1IjBbgfQV2+j5tQpwuVIyfWq3i6dZ77TpFAV4pCd4Ho&#10;M1jecgVBv3mzyjxzpmo6ZA0bOzxp2J7V5XeBWmLDGD719GfEGWPVtNM0MJaVWCsdvBWvHvGXhFrO&#10;3W/hBWNiNyZ+6T7V24SppZjqRtpHU5XRprm3nZYN21j831roZdUvgY3ZWBUYBI5NZVhcyacGEaRv&#10;ns1bkWsWtxa7Li2jjfgFl6VvUinrYwXMdfpc1zc2SSBQAMdR1+tdRbWc0ogkiU4btjoe9c74ZuLa&#10;GGONnG08jPevR/Ds9pMiDcgI7ZxxXlSTUnYulCTKFx4Jk1K1Z8OJGHIJwK5rTNFvvD9zLYxq/nSZ&#10;2EjPNezWV5ZNhVG7FNnhs5rz7XGo80DGSa1p4hx0Z0SoN2aep5ZpXh7V5mN9qEreerfKjH5cemK7&#10;uwsYprUutuQQvIXsatahZ3MzMylXXIOO4qXS5b2AjZGu5RyD0P1rWc+dChT5XqJCWW0dF3Agfdz+&#10;lY2rzXa6b50m4uCQGbnI9K6+aFNSt2CRCC5A4x0zXN6lpWoSSi32uYHGGyOhrKCtub3SOX07XDGj&#10;pIxLdhVy88Yf8S828iBGK7Sx6HPp6VdfwiVnEh3Y75GKzPFPhb7dCkVmojnU856Y9velaNyHUmk9&#10;DFTzJnjitzuLcj3FastjfWduZbkMExx/9et3StCh0TSIXQbrkEAseWGag1O4uLoeW4Cp0Pv9aiM0&#10;5mMVJq8jGiuEjtxLG6nkblzz9azvF2qXuq28a6bdKk0S4EYkAZjjpn0qlJpt1/aMoWQrGScYPb0r&#10;T0LR7RLh/MKl8d25FelKehld7RPMJtS1y1kdbqGa3ZTyChGPar1iZ2gS6eOR42YbiR3New3S6fPY&#10;tDJao7erD+tZKaFY3dibKNtsbSBjs56etJzjFbAudPVmd4ZsLmZla3jJx90Z7V3elu8KmO4dQ3TG&#10;a5OyvH07WTpcbA7DhWrZvYpPOS4mzIWPOO34VhzLm942i7LzOiS4U7oYeX789aqWusNNPLYtGGY8&#10;YIp2lBFnEg4UDjPap5lsri+3qoSUdJV4JpxSlexfMzyn4gPbaTrAuLr5QSCrHpj0NdPa6paXOjRS&#10;Wboz7QcD+KqHxS8IXmuR7lcmOMfLjjJrjPCseoaS7WNyrLFnGW6hv8K0cPdTZm6kVUasep+HtSt7&#10;e1khuFdCx5bGea6WzuI3Qq2ChHHuK47woYJF8u8PmEn16V09pZG3BQMWjPKGlBKRavZEPjPT4G0x&#10;ryABTGOQO4xXnGnaeuuLJIkjPsIOwnGRXrOpWa3OgzxFyrgEZPcYrxpb+Tw5eswdpBuI4PUVM1O1&#10;omnu3V0a934VW5h/eRE8YzjB/GqVnpmp6Wz3VvJL5ScMuTjHqK6vSvFMWp2IaCAFl+8uPvVL4Z8U&#10;afY389vrFs5hk5jO3OPYnpW8ZNR1MnBX0ZQuLuPUrSO5kUNuHzIwwa8y8W+H2jvDdWbFCrFlwele&#10;seKbeGO4R9NczW0wLowT5lz61zN4sdt/rgGJJ4Pelza3QShdcr3I/Cti0ukRy3kIkQ/LIuMkZrY8&#10;QKll4RvNNtY23MAygDr9aseAo3kuXjJxHJF9xhhetbGpyRxW2QsQdiQAehxTVrXM1FpaHzvDpUlx&#10;qKRyeZb3CvkMAcDnrXpK6hp9pcQ2z3MM14samZAec+v/ANatO/W1IMkmmx+euTmHJOK4PXtJkh1N&#10;dYhiMiykB1U88etdEGuW5irxepFqPie70LxmLqwDLE5IljJyjqeoIpNYiWHxRPc7WW2lYPkDC7WG&#10;QB9Oag8Q2cd1PFcJsk24XPTNSfESC8smt5ZQyxiGMDIxkYqef2kdC7+9qdJbajBDAVhRkiLD5S2f&#10;xr0vw3rUkUUDD99b+SdqY4BPtXgfh2O4uLyBzkxsNwXnnjivYvCF/FA8EbRlZCMYI4Oev41lGnKL&#10;uaOpcf49tZbpDdeSXV+u0d6yfA621u00McYLyDAJ45r0aFbe8sri3c7GAI/3T2rx0G+sPFQMLbsS&#10;/dxgEZp255WIcVCzOuTwbY2qyzzxgmRGLMR09xXmFzp1quvySRqCoPAPf6V6jqWrXN7D8y7GIKuM&#10;/Kv09aytN0/Ro5vOmKvcdsDgVo/c0JcFooox9N0S/UreW0IUggoG4rq7nS9a8S6E9tr1tbGeAEQT&#10;RLzt9G9akutStYjFbrJtLEA46YrqNI1aGL7gD7sBvp61m5SizX2d+p4w/gvXdKuHeOIeUvO7PUV2&#10;GgxG50lDdRxySMNjDHSuu8Y31jDFuVlZGHY9PbFcX4Omii1WZmlaSEPuCHpzVNq3MTGLg+U0tPsL&#10;GznNvPCSjn5Qw7exrRt7W40u4a4tVzARjbV8ajYSIElhRwj7gwHK1r2zWl1DiN1K46ZrnlUu9TRU&#10;2lpuWRercWsTupVsDNaFjiOUbkBLDqDmsC5nijC26ncR79KvxXTQpGy8gjj29q55eRqtXqY3jfwW&#10;ut3rXcbKsowdpHDf/XrGv9JhivI40leMoBwOPm716RbXP2iIMeDjkVla74dXUJvtKS+VJ3GeCaKc&#10;0nqRUpWvJI43xbc+TbWihs8EnPAzXo/wG8RC7V7CeVZIpl8uRfQ9Af6V5L8SY3tbKOKRgsig45yK&#10;zPgz4kksdV/eMvyHAOccZ7/jXsbwMabu2j2vUrU6NrslrNhR5pXngEE8Vzfjm0kSRri2GeOgHSu6&#10;+Jvl3ekab4qjXKbRHcY5+hNcpLNHe2yyFGKqpUg+lebWhyyubQ1TieW2txJb6tvuGIycemK6WHUQ&#10;wXZIGx1461yvxDkWG9j+yQsCjZYg1S0/Wvsu1poSd3vUezclccJRTcWz0qCbz4sqoZTV2yCqm054&#10;/lXGaNqnnTr5akAnOM11aCQKGjbkd653F3sbponuBGZTGzZ5yAaglseQ0e3nnHcVXe5H2sbzk4rS&#10;sZFZh5imNT3bpQoMhz1Kq71IDAgKfzrodOuvs9j5pyCwyF7/AErLu/LYohGGLAcfWneMp4dPtIo5&#10;HWIHo3pgV14SO7ZnWm7WGWvjBV1yO1Vl+bJI9/Suo+P1iutfCKOZYw7BPWvmrStUuL3xgZt37qCQ&#10;4PQOM9TX1Ncyf2x8G7mFo/mWLgDtxXdaxzVlzUWfntrMLQ3jqOgJp2hXhs7kMDjJwc11Ou6C/wBu&#10;mL5+8TuI96o2ml2eSzEgdCxpSmrWMqd0kzsdJWHyRK6BxIOD3Fb2lOVdoYlG8joawNEtVjtlMcqy&#10;RngYPSt21tVg3NKxLY4PpXny1neJ1ra9jaRl+zH5EGRhsnkVRisVWcsG+bGVP/16yr2WeJQULKp5&#10;zVRdZbfiTPy9OapVJPYlqLepc1WxdRLcSykSAZweRXEXur6WJJYNSs2GfuTw8sPqveuj1DW4bqCW&#10;NWKMFxnrXGnS21K/Z1OYs8tj+ldcJ8q94yn7r0Kln5V1qKfYi8qZ5Owg12keqNcRQ6TB5wl7gdAA&#10;OtT6XaWtrok/2WyiknRcGQnp9BWV4Ds9W/tu61QKZGiBUE9BmtYuMgU+X3e56Jp1/cSWUUN27SrG&#10;gVM9BXX6LEYIFK5TPOMV5fY+KoLe/EOoW2FMmCVPA+orrLn4iaNYWu1l80qOPm6UKSTNVqr3PWLC&#10;822oLSDpyK5Tx7aaffW7lbry5AucHpXnh+I/29zHbK1uoGAwOaksI73XZws924iYndnmlJ62FOCn&#10;Eyrjw9Nd2rvZxiQJwT6VwuoeEdZe5bZaybc5yBkA19DeGbXT9Nt/sJyxHVq0bySxs+FVHDfw9M1x&#10;zxEoPlRH1WTSaZ832/hnWNPtcyRuD1BxgGtDQZX81Yn3mQn5ga+hIYNN1CBo5rddrL1HFczeeGbG&#10;HUiLGNWUnpjkGud1nO6YnCpSeupN4XkaG2S3fgEDvXbrOy2iuigqF6GuYtdJuFUDbs2nv6VuwTqk&#10;PksVyo6etcE42Z0025PUYsa3AE0g+9yRWH4i1SDT08lXG08e9aV/e+RFJsGSOQBXlHijUmk1TbOT&#10;tB6Y6VcIuTNJOx1FzdQyMMMN5GRirGlXkm795IW5x9K4NPEVlFFtacZ6Zra8OalHqDlYVcZ6Guxw&#10;sjoTtojvjtZVZXzjpSpKcjk56cVnLK8KYkyRjGafaTNJL+7Yj2rmaJujdtGbAOSB2rQhk496yImm&#10;27t31qyszBMsRn2qOU0SLN5plpqCEumT1rk9X0OW0kJjjYqDxXXWdxxgDn0q5LiWIqyg8d6lXuZz&#10;pp6o8/guJYwqhiB3BrSt7oNnnqaZqmmqt0ziQhc8ClSzUKH3Dj0NdSirGUWyW6uLhgPJDkd9uatW&#10;t1LxG6sX9+9V4JnjAVsDHrxU9vqkKyFcoxHGc1MrILPualvuYYUkNVy3hOP3jbqyZNSVfmUDp2ps&#10;OsFxuXOO+BmsncLJGw8MasdpI+tJNbeZD8y5B7+lVk1DcOVwantLp3O0lcelLUOXQ5XxB4WW8Q+W&#10;5DZ4rM0zw5f6a7d06n3r0aRYj82B9RVe4mjBCsKtTZiqVndM48tIvyvlePypbX9y2/eXJ9TXTXFh&#10;DcKWVRurK1LS2iiLpnAB7VV1cTk47oW1uVY8nH0q7Ayl+MGuKt7ya3nbzFdRnHzZrc03UmaQqXAz&#10;92q5DWMlNaHTrGHHfNPFvIFwGFUobuTHPNXba43DPQ1Eog4ozbtLhJSpTIPbPaoJbdhE23IPpW7L&#10;8w3N6VRlaMt0CHpUWujNXuYLy3EaGPaD71mXIUndsI/Cuh1GNgm7A9jWa8Ae33FuT2rB03c2i9Ci&#10;s+yHG7bx0qJfEFpak7p1GBjmm3FrwV3Ada47xHoE8kjSROXIGCPauyhZ+6zGeJ5WtDT1vxQbomON&#10;jtHvWHa6pcw3BcScehOao2mk34YbFwf9rnFW49CvZAzPLt74VefpXU4UoRsYzrNu52eheLIXiaG6&#10;CjHCletJ9ne5u2umGVJ4rk7TSJ1uFZ8/Kc111tqcdnGIZAdpPLCueUbfCdMWqiTkbun3MEEWShBH&#10;vWbdub2clFwN3XHJqVXhul2wt7mr+mRxxOAyrzxkis1C2rG4tuzM6PT9yhV+Zs88dKv2emmOTMm7&#10;HHathdmC4VR64FV5blScLzx2pN3LjEsI8C/KwDD0NJLZ2Mw3KQje/esyW6YE56D1ptteI0gUH9aX&#10;J1KSuai2SxEOrBv50DUo43KMSFHrVdpy0DlGLEDOBxXJzXDux8xXUhj97jIo3QO8XY76CaGRDImM&#10;e1QXmoKvygAcd65/RtUWGPbIflzxjtS315byzfLJj/Co9n3Jk2mX7vTxqCnnb6+9c/rnhOQwM0Pz&#10;tjgE8V0VtOzIu05GM5rQWVinzLzihNxehEoJnFabqvmyP5Em9P7wPWtrUrxzbhFyd69a47QfCt9a&#10;TfbpnOzglQflx/jXdWtn9ugkeJdojAA711qhrds54Vbt2RzV232ueHTW3hBwxHU1Zlh+w2n2Xko/&#10;OT1Na1zopSN7iSLGDuDjqKSSwj1KSNXlMaqoKOPX+tdioaLsLm967I9OuFe12bj8o6Hg1EbgxOz5&#10;bb3HWnpp8gi8yNfmDlHA5JGeDVnXtAu9O0uG9eVDHKOUY4IrN0G3ojWnL7JoaBqKTQfJj6VsWs6m&#10;RfmIOcketedaNcSW16AoJjPOR6111pNvuAB375rklFxdjWOzTOrMcc67XVSp9RXH+KPB4kLT2hT+&#10;9gcVuLO7wYDbWWtGzuFkgCuRuA7jrRTm4jl5njTWrW1yyzwkEHg9Ks63cGbS1aSISJB8wrtPFemx&#10;vmfCjPr61y7QrGkkbAsu3pXdTfNqTbkdzA8Lask1xJExKuw4ye47V0zN9qTbKquvt1/OsW48PtsO&#10;o2+VIwdqjr/hWpp0M32QTlTjvjt61s1Z3Oe7uUrux8vOFYAng9qqrbyyfu15J71tSPFPblSwPv6V&#10;nsk9sy3UJwQRuGev1FMqUSBWkRViyTsGKA29tjNj0qRJzNO0kqhWPoKjSLz1ZgxDeppkrTYhvYt1&#10;s8fXIxkcV5b4n0G489pY0J5r1Eq8QaObJzWdqUSCIjI6VcJNaFLVcp45Jp1yP9auMH9Kk0dlXUI4&#10;bjHlZwc1sa4p/wBIj+0BWXO0evtXNwSeXcAyHIrVq6MZxSR9D/C/UVt9OayKqER/kJrpvEyW7pHf&#10;NZrK6nk9D/nFeS/CXUbhr1rVZwi7PuNyCPWvWrO+jnaWyu4lD4GBn5XB9PevGqJxmwwz0cSW0twz&#10;R3FomxGGVVRjBrQhmmFyY5Mg9wRU2kpF5Qihdvk5GeoqXV7dJrVpG+WePBR+g+hrNO7sdEYuxJEy&#10;SYA4f2q7burKwbBHf2rl4dQimAiz5csbcsrcEelaHneTD+7kDB+o61Tg4ihLUqzqn9ovIs25Vzxm&#10;p4ZlkcFGyRyKrOsUYDNht38WOlVpP3LiaNuMjkU5e8jSx0dnPuchhxWlBIPw9Kw7KaOWLdnI9R1r&#10;StXwAK57FpE72/VozuOc4P60kU/kzAD7r/zqQMI1DMce5rOuriOOUk5+Yjp2p8txDfFOnQ6tYPth&#10;3ToCQcc4r5j8dXMkerSW82/KEgbq+rLW9tvkZmUSHKketedfGP4b2+t2z6xpMIF2h3Og6N61vh6i&#10;jL3hT1i+582Xk7NGHjk2sv61DY6hJDcpKzkFWySa9H134TawmhnVLKISEKWeEcsAOuBXlM8TRyFG&#10;DKwOCDXq03Ca0OPWUdj0nT9UmviPIn3qSDjNeieGvDtvczR3rSMDkfMDyT714F4a1R9NvlbOFJ2k&#10;dq9+8JakwsUkjxsIBx1rkxF46IwUeadpDfGGoXdjerp4l2pgFfemaXdRx7BeyEZ44Faetafaa4pn&#10;km8uSP7rZ61zOlSQzTPZlS0kLEdOOPesvsnbO622O8027t7aWN0uOG6MR1FWNTvppdqRsHjY5wBX&#10;Mltzx72KgcEntW1pkk0Rdt6SIR0ArCTe5alZWN7TWluLTYYkJHTPUVLtddqXGzYTt6fzpulTRs29&#10;SMEc/hT9TAkjBhwSG5BqFJ3NYr3TnPirb3ltoAfS4yZZWCqF7e5rB8J+EfEH9oWjXS4inIDP/dbt&#10;XrWnW1tdWcKXi7lwODVDxXBfapeLb2M62FrbY2IBhj7k110qtOS5ZHLWhUlqnZFQ6ZJpz4wQYzgr&#10;2zWvpUzXNwgJ+T+IDtXFapquoaPcpbNd+ad4DySDeXrsPDSSTW4u2baWOHCn7vuKJQhP4RX5bIve&#10;JoIW2q38K5U+hrklZ4pztx14Iqnquqai2rSRGbzLbzNu09QKnlEzuFVdpHXjrSqRtodCqR2Nmxn3&#10;MRIy7R3q3bnbOHViVx1xWba20flh1UlW6885roM29tozBcF34Gew71jCCY3Uvoh+oRtcaNcxRHJe&#10;IhfrXgGsWt9azSLcRliCckDtXvdjIfK8stlcfpXlHjLUjYa7cWzSRPAWy0bqOf8ACsHN390cveju&#10;cTDA0kZkGcAdfSt7wW6sfIdgwWQSBgPmX3FYmuawLe5WC1ibexOcrlMeh9veuj8KR6ZNF9vt0miv&#10;EUh0J+Ue3vVTqe5eRybSte52Kyx3mm3LQTsXjBKcda53w1r0c0wgukKyKxU7h1x71q2eo20trM9q&#10;m1lBEie9cFNJKJH8i1kEiuWX3H1pU5KaaOmclGKbPR9Xv7eKI+TIuXXIrzmy1C+1LWnil8zy/MIw&#10;DwSOlZ/izxQYbeFArx3IBjGR2rC0TxHdabL9quELoxxljjn1zXTSpOwqtRNKKPXIWW10uUTxbmjB&#10;3cdPTNeI+K/Ec2pahcxLIVh3kbfXFd1feNY47NdRdvNikTZLGeS49MdvrXi0959o1i4kiQrE8pMa&#10;nsK3w9N3bkhVJKELJi37SKN6khRUS3EmBg/MPatj7Gbu3ESrz16Us+kNZt80Z6AjNdanE5rs0/Bl&#10;tqOqXBjguGMo52Fuce1eo6ZbapYwouHd8jPfj3rzbwmtwl7FcwrjYRyP4a+g9F0+3urA6grEvIg3&#10;qvY+orhryXNYVK7luR6Ndzb97KV+vRq2Fmdn8xFI9cdKwbaSSObEfKbuC461eiurmFnRpFaE9QOM&#10;e9cnJqd0WzoDMTGG3Edqs2FzEGEbHLe9UbBWmiB8wOvYj0qzFY7pflba/Wq0KbfQ1gVVlePhvUUv&#10;nMykFjnsapB5IvkZR9c0+1uYwxRkbNKTHcmtBO7Ms+GXsPUUXmlxSOJI/kk7E1ZhaJhuRhVjdvTc&#10;SMDvU3FY5LVVubRz5ybx6ryDWJdWtxcQM6nbxkZFejoInYLIisD2IzmmXGkWciFVUKPQdqEkRJNn&#10;ktpGskzRvgtyMHjFZ93aGzaa6YZI/j9a9RvfB9nMryW8pWU9iKxNQ021sbEQagsY5ByRn8K6YTUr&#10;I5ZRknqcNHqEk8UayREQrkgjvW74SjUEyqxUv6niorqO3exktljG05KgDpUfhxmWE9G2nAxXRUpN&#10;pNFLpc3rvRoI7g3QVfOI4JHeltYJ7iLcyH0wR0NDaqXG5V8wr26VqQ3LfZPNiHUcj+lZTi0XZdGV&#10;NKtmWfyHBzjgn9aq+I4JbCcTRg+V3x2rWglikCXEiFGU7RntUurPbXCiKRlDEdCetEJNMFF2MLR9&#10;T8yFlmUkHuw4I9Ky/FukpcmO6t4l2n720dK6hLK1S23bdw9KbaxqWaOEEjHIrrgk0RZ2944TTj5T&#10;lU4deK6bTNUYQiOaXqe5qS70mG5aQwxbJf7xHA96wdZsBayRrHeRysT8yxsG2j3x0NYNKDKUnY7D&#10;Vpm/sWVoGBZ0wvPTivIdZ0pp7PzFlEb8s/y5xXf6hf27ad9ni3gomN2cY+tYulwWt9aTQx3CrMox&#10;8/H51DbjqauzSRx3hAf2Qjlbw7M5I9u5NaNrrNpcX7s7gwj7pI+9/wDWqt4ts4tPhk0+G5trid+Z&#10;RbybiFPbjpXmd7f3B1h418yKOPCBX4OB61pyuRlzcqse+aV4gtoFHlwGWMfeGOKx/E2rWd5uIt/K&#10;cHgAda5fS9ZgOmQW8UqpO3BJ/j9iK66HS1l00XUi4cL+8XqD/umiMGjTn7FTSPEP9nsk8TEOARtI&#10;6j0pkmo32tXW1ZTDvPDkcAVhgNLqp2x4jB6V0NoscN0vmIUVSGGO1Q5OOiDm51Y6bwT4e1O3LzXC&#10;KXAyr/3qyNesZvt00lxGtuWb7ifcYeo9DXVf29NYW8MlkVuEJwwbp+VZmvahHrZXzQlueeQvAPvX&#10;RCWhi4KOjZg6BpenxwXM9yyMkWXKOuT7YrofGPh+x8Q6Rai3RGEaB/mbl1HJx7iuf0W4AW4tLiKU&#10;TsxUYXI2etX9Bh1ATT2bzYgjXdG27LMPSt4djOUY2OT1PSoNL1tVgWJo9oKbiRzjmtqyeZQrRKoY&#10;c+v5Vq674dk1GQz29wi2SqA0hHCt3ye1RaVp8n2y3tEkCRRkAzt0b6VFWMr+6KLsjUsbbVrpvMtZ&#10;F86ZPkDHO32IqPxd4au7fRE1P7KbW6hGJ1649CD6Gr9ndQ2uowxQbVt1Y75z1kPr7AUeM9SsGu4J&#10;7HVHkdcrIv3kf3I9K0ikErtbnG2zJLa+TO+Cc5btiuW1PxTa6dqn2aOz8xUPE/mEBsdePSux1nTZ&#10;Ly0luLZlWWVCr7VwAPUDtXk2uaPc6bcLHMxkgDYBbkj2PrSlC6Dna0seh6WpvLhbxctGw3jnI+ld&#10;ZYvGrmSCQosuFYY6e4qh4P8AsdvoMMQA+6OtbVvHasyoqMpJGCDgVi5aGzUtzmPiDBeW2mtPHF5h&#10;7MOh9jXI+EdYmS78yZAvlrkg/wAQr2+6gs73Smtb2ENxw3cVwNxbabaX/kCBSGGGyvUetRzqUXcl&#10;xkpXuW/A8kWoxSzzM6oXIG4feGa6ZLGKxkWeGYbCcFM9PeotItoIIEihUeU3IHHFW7i2DlCrFRna&#10;fSuKTudMY2Wq1Lz20F2v2mFt2R096khVRFsdckdMdqqaZbNHJIEf5D29/Wrn3cNyOSKycuhpZbjr&#10;WRkmVQ2Mn06VrCVyfvdqwgzic4x7e1aEUjqRv5B6471O7K6HmPxtuBFLG24fMp4HpXjmn6jLZakJ&#10;7eR+SM7T1Oa9i+PNv/oUVwmCORz39q8EhuhFeoSDtL8+oNe7TfuI87abPsn4Uaw2veDJdBvP3jXE&#10;J2BuzDpWRpt8bOWXT54ws0LFSpPJA4rkfhfq7abJpk8cp8t5AhU9Oa9C8baS08i+JdNjJVhtugBn&#10;B/vfjXPXibpte8ct4h0q21GUmGPll+ufrWHP4HkvDEJZlVEAxg4PHtWw+rmA+WsYJxk89BVe68TQ&#10;rcxouJDgbgBjH1rk9pO1kN0YS1bNzQvDum2kahlLMAMPnpU15d2dndGBgxkbgAcmsaXxG0MCiBd2&#10;Rml03zL26S/uCPMyQD7VlZ21NeVKyRuQ6Lb3mLp8lhyFHFEsNysgjKbo174rSsLjbt+ZSPatGYrJ&#10;yMA+lZXfUc6dtUcjcTj+3tPtwGG6dQwPp6Vl/F68li1CW1l2eTHy7N94j0FN1TUvL+IumQu4yJlB&#10;OPU0v7SVlNFE9wAEhCli3rkcCvVw0fdOSvJpJniGjX6x6hNMHfbvYBeobmvq34O6o2peEL7T5CXI&#10;tt1fHWhSO92kcR+YHcVHevq79n5irSN5mVe0cOGGDkDoRXS1oCfutHjfjSzjbWrm0jGHDHCAcnHc&#10;1yOvWTxQ8Kp29a6z4l34j8Y30cGWlWQjOOPw9axbG3l1hiLklHXjPQMK8+q7SuZU7Sh5lPw5fkRi&#10;zht1YkkgkVvCYrNm4cjJ6Z6e1Qx6V9gk3RL0PU9aq6srrGZgmcfeJHQVi7N3Rum1HU6WG306eEZl&#10;HlnsT0rCvtN095HW0m81ucYWsXQ5bq6vzZmULE3pXbaNp8NlFtmkJcE8gYpp8j3BuNTZHEDSn+1D&#10;zImRN2C2O1UNcsvsdwVjkYgHqOOPWu58SM1u2+M/u2HJHauPvw15KA0gb3Hf8O1dEKt1ZkciWw/w&#10;tcta7VXLK7/MDz1rqpJJNKsZ7eyRYxKdxBGTmuMCSWrBIWIOcCttNXkYRR3jeY3AJNVVb5fdHp8y&#10;rpltHcXu6VQ+774YdTWT4u04W9yD5JVNw4HpXY21r5si3FoynB5Sreq6ZJcKGMJLjpx0OKiClF80&#10;mZTTSsjjdMihaONYrYqT3rqPD+tXGm3cdmLdWZmAGf8ACrPh+yuY79cWkXlDBbcOM100OhwvqxuV&#10;th6ggcGta1aCjcunOSacTQtItTnvvtTWuEb+6OOKZ4mtry4CtBG24dCB39K6rSJljh2qWQYxtPAp&#10;8d5C8/kog3Z5PavPdfW9jolFy0TMjwxb6gljsurco56E9vetq3gWzQkKshLZLsOatQlslQmB3Oas&#10;RqpUqwyTXPKTk7mvLe1yNHSeFkYDPt2rIuIRHMXbgDr71oXSTQPuhUsp5Az2pmpW5ks2lYYG3mpc&#10;Qfc4nxFdxw7huY5GcV5F4t1QSO23H4mu98WSBGkRZCeoxn9K8pvYo21PbNJlGbkntXXQgtzKbbMy&#10;HzLqdhyCefqa9B8EztYxhXba3aodI0TTigl8xGPqp6U3UZktrlYYVXJ9q2qTUvdCKlTd2d6upG6V&#10;Y42zzz71p6ecRbuASex5rz611L7MEAOOOT3rXtdcMaLj5m25wO9capyubc8U7tnfJM20fOCDUuGf&#10;G3JPtXD2mtyA+bLkL1K9cVs6drSzSL5eQM5+taez90UZ80rHTwR3MeGbI59a27GTcBuHJHeszTrn&#10;zFwQSemfWr8KNncvTHSsJLU6djG8UxnfuRCBnIYVjW1wmP3jbR3NdJq00LL5bMGJ4waoxaNYzqfM&#10;3Nx6960jUSRxzjK7scbqWqSTXbQ2u9iP4gKu6WrQBWl3Fj7Vck02PTbpvJi+UnOeuKk8xZW+7nHv&#10;TWoqastdy3BOuMLHuz61OGXcGWEgn0HBpumRpNOqzSrFF3JrbudS0axgMALyPjjC5H51rGjdasqT&#10;0M1JFZTt+Q+9LDcGJuT1GfrVZ83DedF9zsMdKJidu5hyKzlDUafc27eRX+dXPPY1K/lswLcntWHZ&#10;TZcAMR9TV64uNigjk9qSgN8trmireShbPyjpUIv1ZtuCfqKpLqAkjC4496kgMMg5VQw64olHuTq3&#10;oSXNna3SlmiUZHYVzN5pJtJvOjc7c8Ka6cna3y9Kz9UjaUhlJ46jrSjdEOmt0Yv9qXEZCHp9KvWm&#10;tmQAFSp7DpUS2ayZzjOcHNL9gaKTd5ahOxzVXTEpNbmxHqe4YbharXU/m8xsMj0NVXVvL2qMfSse&#10;5eazmJDcEdDUyXYL66kWvazc2TbCrkEc9xTtH1UT2nzH58cA+tYeu3nnI2PnYDgVX04zW9sZHTIP&#10;Q5qqdK61BVGrpnRy3CmUs/T2NMM1syk+Zktz15+tYcWqQzOVYFHzj2xWHr98LaZWQc5HAPUVPs7y&#10;sjm63Z2sEduScMCDzV2CFdxKtn1zXmkXiBklG7cAT19K7fSdWjmgUE4JHaoqUZpmnIuhqTpBnLKA&#10;epOK57XrizZhHbqWkGOR29a1izTx7s/lVKHS90pZlBHuKunLk0YuZtpWH+GGmaURoRnjIIruI7P9&#10;1vkI3fzrnNGiitrsEbsdOldhFMHwe1OoztWsTKvZfJQJzms9HG49ADWxqsf2iPdEOcfjWTBEzOdy&#10;k96mK7kpu9iO5ieVD5TYNYf2e5jlLO3HWtieRo5SqqRVW5WZgTtwfStUS9HcSC8lVGVm7VmahdGF&#10;hvXK9/WluLa837kRhmpZ9HmngDuSOOazskxyq3VxtvNFcxgRH24rV03Q97LOZ1x6HpiuYMkWmzCE&#10;sTJxgZ5rodMuXdQxbvTmn0BJT1Okth9mCxhkI7cVZ+0N02An24FULadWwrEGrRkTsykZ55rJRuPU&#10;veIbyzj06WKNUVUXjtXJ+Hbw3Fo86s6sTjAPGKrpeRzSFbiQyyMuSW96k0WKeOB44cY3djyDXqO0&#10;YmEnzRSibkxmk0pwWIWT5SD1+tWND2Cy8ryziNeWNVbW+hiuhHqCMFC8Y5yavm6aS3ke1tViUkjc&#10;xzmnCakrESTuky9fNZrYkI22UR7iy9zXlXi27v7u9iWaSdrZvuNuO0e1bwuJFvJEaRpVJ4B7Ctq3&#10;isbmIfaeVHVScYpPExg+UvVe6tzmNCaO3vYFkPmI/BGa7C5jWB90B3DHHFYsvh2Ga6MulzEtF85X&#10;OcDvT7bVmuJijoVKfKexyKxlZ6rVFQVnqb+l3P7wGTjP3q1IyNxPSuSvroR35mDcbQDjsas22pzq&#10;SH6ZGD6isfZ6jnU5XqbWryRzQPDnJX+dcnFHNHqEcc0I2k4z2xW5PKsbb+VUgfe/WqWp3caWkVxH&#10;tZmORnnitYabGdSq2tDRljj+zsqpjI6CuVuNQurS4e1jjQQn25rXttQnM3lSkEN93jFPu7GG4ZpO&#10;dxHpWym0rMVKqmrHPC33RNOGII7Cqd3LMEU/wZxg9q6FrEQrnOQOorDvofNnJhfIHY1pGV0UtVcW&#10;ww4O8Dd9KurEqqeAM/rVSyhdGHmfeq9hlYDmquZruU54FfJIyR0rhvGeozWNw0Cq3PRv4a7+9jZV&#10;ZkB6dB1rx/4h6rM90UEJRgerVtTVzZaRbNHw/oOla5aebPdhbps7w4xz9ax73wpZ2evPbXFz+6C7&#10;sqOgrn9L1m5tpwu/bzz6VvandNNtuJpsuU2k54IrNuUZWexyQSd+bc6H4fwWQe6SSd4XiB8i4QZB&#10;9R+Ndz4f1JHuUj1BtyfdEydM544rzv4VXDtPNYz2zLFKD+9ccCuw0PQdQtdQXzs/Zi3ytnhh6/8A&#10;1q5KiTk7ihJKLsehG5t4GM0V0quo6E81J4o1OC80IJb3IW4Ve3Oa53U9CmazN1bS75xkOD3HtWdp&#10;9kLYCR5HTcuQsh4GO1RCEV7yOuM+W2hlQa42GW3kEgUYlYjBBrX0vXI7m1MUkjqy8g5rl/ENjbT3&#10;MktmyozjBA4B96raJ4d8RSAtaYKfw5zW01Foxqy5HY9GW8bC+a5YHoSeKtWupQSE28nyjHDGvP7t&#10;vEOm2rRXNq5IHboD61hReJ76Evb3i4c/dOOalUW9i41LK1z3KxKjK5HJzkGti1YqQj5yD1ryPwV4&#10;ivp5hbyruyw2tnt716rYzzNCpKgnHOa4qsJRZdKrGbsizdSbYpMOc4P4GsmGRZ4EWZiJweD29qfq&#10;V1slZip6cY55qta3ENzbzscI6c1nzM1lJJoclws7GJ/3bq3BHHNbukXjKhikbcR1zXMookw2csDw&#10;e4rRSXdKpI2uehWqbRPNdnRExT27wlRscFDjivmP4xeArvRNVuLtLdjbsxdXUZyDX0lYsxiXK/N3&#10;z61a1OxTU7L7LcwLLEwIwccGtsPWdORTXPGx8QaJZrNqEZfhUO5we4r0q31S00+0ZLGdN3G6M9jW&#10;J8VvC8vg7xfNHDEyWznfGM5Ug84rKMn3ZEQ8jORzXpTSnaRxuHs5u507eI9R8ny3IRWP3geBWhpX&#10;nadCLyGcHzOenQn1riLzUJjbfZZFTaxB6dxXa6WLqTwy1wqpsRMMWPX6CuapGyNHJSajc7yPULS9&#10;0aNrrardMrjg1raStvBCjLJuUgdTXiWgajctfK02fJz69vevVLa+hEKbX+XaO/Nc84uBVOSk7W2O&#10;ptbmKK8iAx5Eh2nH8Oau3ssMJxDcRyH/AGTkV5zN4pjs9bghhfzonbDg9q7qyk0+ZsmJY2cZ6YFO&#10;6tqi3Llk0dFpN5uVPMUAKB064q9q9rHdW/mQ/eI696w4bN42DbvlccYPat60XZCq7iyZ+pFYSWuh&#10;pCXc5GexshHKt8TE5bhzzj0xWzczrp2gi90y7ilYBVZcjODweKvaxpNrqcOD19DxnFeV/EC2urP5&#10;YWkSNSB8vA/GtoSu1cznTSfNY6/TtIsZ5TdSMXeQ7+Dik1y7+yyBYYgxU/PkZ4rnvD2qPNawvuIc&#10;KAwzV/VL6Pz4bpJVD4KsoOeKaqONQyUfc5ludh4djSeyM8MgYj5gv86yvEmoRRo53hFU7QPetLw9&#10;JZxaVNPbSIk3lkBc4964Dxddm/01kVGEnmBuvIxXZKlzQJpNpczOt8N6xFJbIZ5AFxjPfFeD/ET+&#10;0R47urpW+02bthSDyoFek2Vi8eg5Z33ORt5waqN4Wk1CXaykZODxzXJTpSjfQXtL07HJeIJ7Ox06&#10;K9jKGXYNq++BV7wzrim7RYwoabtnqaZ43+H12JoTbzErEnCE/wA/esxPDN8FgkXdE0eT5inkHtRH&#10;Ce77wnKzVkdmbCSSCVxmNvMPmBc9+9XLW0MmnFTCv2mJcI443j/GsbQ7/UBZywXjLJIOPN6EirNr&#10;qVwsgKXAZQejdQfSocI03oaxipxucr4l8L3Wq3Yu5iFRTtAUdf8A61chf6LeDVmsrqQLaR/MSBxg&#10;dq9suLmK3LAwu1tKPMjKdUz1+ozXIeJbW3ltg8L45+ZiOueozXVRrKPuszlDm6nIHw/9qhtLy1hI&#10;syw8xWxlhnrjtXaa58PfDd3YJqNsPst0Iz5kYfHmjHUf7Q/Wm6dGosAFb/R8DJ9qt+Pha3ugJNZS&#10;lZ1jxlH6jFTKc5StewU6S5rs8nhg2TyRQyqfLBLAH0PrUF5eSyJtLZC9PYV3fh/+y7jwQ32mCFLu&#10;M/O44bPvXm2s3ax3LeUnyHqDXRTV3qCva5q+CrpW1yJJZDHEHBK/3q980rxFZgpBHLsKJjAXGeOh&#10;r518M6XdarcI9rkNnqpwa9w0rTFh0kS8tchRnd0OP61jXS5tAoytJ6F/ypJHaSykcEtny85A+npW&#10;npdtJJKy3DMrjOfQiqeiXTxzRXKwKoP3x19jXSSXUUreakQ+7zjoK5qjs7I6INydwsIZ7HAt5FlQ&#10;HkBsEfhWiLxvMQnCsQAee9ZkEphnWaWLC9CV9PWrN/axzwq0cgG7+LPFY2uzZI2TcLJGQ64P86pG&#10;4EDElXbPQ4rmdSk1O3CRwyhxnBOcHFJf6pJPbx225wT17YquVlXR1Eet2tpG0kzBUJ/KrWh61a31&#10;sWt51eLcfx5rxjxJqUdvei3nmbaTtwzcV3Hg6JY0/dqDFgFSKmVJx1MpVbPlPRwA8e9WA/Gkt7n5&#10;yjZGOM1RtpiU2qevarA2IQScMetK+g/QvPuVxzx6imapYw6haGKZQeODilimY4QgHPSmtK2e5wan&#10;qDae5wmueHZ7CKR5Ed4j9xoznP1rn7NobWNxDncOsWMH617MgW4hMMgDRkciuM8TeF4oJDdRSIsR&#10;zktwRXXRxLWkjGdJr4Tm9FQXUp8z5DXS2ghUiEMN2M7a5JyLYNDHMDg/e9ar6LcTtqLs90d6NwD1&#10;x2rabc9UxRSW56LDbxRqWzlXwG46fUVneKdEmvjE1uFLJ0YcVLZXu7eHUEHqK0ba4CkBjhe3tWSk&#10;4M05E9DlYIr60iNvc5x0XnNX9CS8t7eaS6QAg/JznIq5fXMcNw0c2Dz8p65pgniUpNlXiTLNED97&#10;/wCtXXRqK+phKLXUz9R1K48owTsI4HPIQYOPQmnWPh3SpCbhf3jtz8vH51h+KdTm1G7zHCkMcZwq&#10;p97Hue9bnhqa3ht9xkbecHFZ15XZMXd2ON+JF1qOi2xFhZruZuWIzx6VxnhrxIbXUturYWKcFGKD&#10;BUH0r3XW7C11q0ZWCsxGFJ714j4l8IXFnqEoxtVW+UEY/Wopy0szd3TTOcvNWjs9cl2Wu6BZT8/9&#10;9fWsvxOttqDvqFuNrHnGMZ+tbsmmuLWfeoZdhG6uMvHmh054CrFs9uorpW9xqzWpJ4P1Ew6ssd4i&#10;mPGCe9ep23jbT9NhaOQmaIjaV64rw7Tlka7272Uk9TXfeHtLZ3VrmAlT0fdkZq3FLUyhO2iO08LX&#10;UV9cXF7LCVhDcNjqPYV2l7daDcfY/stn5z4xI6KflrhdHR7GKSHcApJKgDoK6KxubiK2H2fqRkkH&#10;t3rh9raTNYw0HazaRw3Rm0++G04Bhf5Cp9akuNSt7bRiLuFJWU/IsT/vGPp/9c1wniXUZIdV86GT&#10;cr/fRjk5qp/bsmkXbzzRiQTJ8iyDO2umFRPVIzcdbHdv9lGj22tQ3RinlmMM1uTmRR6j27ZqPWfE&#10;0VrEv2WEs5Hlk5wFJ4z+teXX3ieaS5CQSMAW5FX7/Uyssa8P5mGGexrS9yVGMbo9Y0jxHPfQRaTH&#10;biIsNrtn5SfU+taOZtL1OG3ubUNHt/eIBww9vQ157H4gj0u8s72SNY/lDMo7++K73TPEFrdT22yB&#10;7iZ1LM27jae+a2i0ROL7nQ2+hx3Vs8sZ32QYt5bn5unTNYOt2Wnp4OurmKF1vIp/LaMryQfutnuK&#10;3rvxRNDOlpBpsHlqMyOzkDb74/mKmiutH1O2kw6xME+aMHcDz270OxLgcdp0hso1S6QyW9xCH3Dr&#10;G3pXn3j64t7j5rKXzyThk6N9D716nrunwT26x2jOu3JLdjn2rlf+EcgjD/aIlabqGHY1lKskhqWl&#10;jH+GlzdPCbG4xuXJjLHtXdW677naVxt5ODyDXE3GjXcMTz2cixXEYLBFPSotI+IKw3gsdXikim4V&#10;pguRkevtXO5trQ3pyjJWbPSp77faSpIgPOA3Qn/61cP4tvhDqVhCkY2KCjfU1Y8Watfw2kF3pyLc&#10;b03DbyGFeavq2pT3TnU/MC7s4A4XvxURi2Ocoxdup63pF8YYlCzfOOnpit21vPNfDMAT29/UV5vo&#10;t4LhI08zdu4Rc85rtNLsL9bcNNGpbswODXPOJspnS27MpJV8g+lW1mV0KkCqOl6fMISpmwG6Z7U6&#10;GyuFvNryrweoPBrF2RXMXIbffcLJnCn9KrT6mljc/Z5Dkk8UuqTNZhQoYuewHWorPT49QuUvpnBb&#10;bwvp9al6oHKytHcw/iLYtqnhidthBA3rx6V80azbGO6CtlQTX2TqFnHNYSQn5l24xXzP8R9Bez1W&#10;Y7SFycV6+DnzQt2OGsuSd2bXhG7l/wCEbhJJHkOrA5zj3FfQHwp8SW+o6Gbe5wyPmN1PII9TXzT4&#10;Evv9Fk0uTB3LhQR+tdv8KtWaw1prSRmEbsQ4J962rR0ub0Xf3WdF8SNJuPDviLMGZLWYboJMcMh7&#10;fWubkaNlVihGeQc16x4yitdX0tYdxdolEkXPP0rg20SaWUBUxt6g8V58nqaxhbRmLaXWxisnLKeP&#10;cV1GmXSSRov3T0x7VDB4YSd0Y43d8N2q7b6Vb2U6iU8E8HNQ1cuN1ozaiaXIWPJ9TWiszx2zSOCw&#10;Qc4rmV1a1t7p4ZJxuA4XP60k3iqxEM1q0qCRQcfNWSpu5TfY8/13UWvfiFbyrKVEcq4OfQ17B+0L&#10;YJf+Fba6aXKmENgdzivnO41DzfFRnj6edn5T71758Qdahn+HcRmleNvIC58vdjjrXsUo8qR59a8q&#10;bPlzSv8ARtZbdlcNwK+rf2d1dhd3L4Kx2jdR618t+H7ZtR8VLHy0aOWJPpX178P4U8O/Di+1Nkw1&#10;0pWIY52gdaqTshJ+4eBeNr+K48cagJIljIc7ORyPes/Tb27jnYrgoenHGKg1y1bUPE092yPDEztl&#10;c+9dLZabG0SNGGyqjctedXlBaseHjoildXN1Om1WUH2FZuo2t89o370hD1QfxV0N3aGEq6glT3FX&#10;zpryWw8xQAy5561jTSaujonTvc5HwrZ+Td7riHYOMGum1abe0S27Y2j5vekjto48lsAL2qldXkMM&#10;4P3hmk4pyuiYUlGOpS1lTLbtHKGBPAxXL6bbtDelGBbnv1IzXT391HM4YMPlJxzVKNlmu1kaNVIB&#10;571rGbSsErOehU1CBTcpiEqpIySelQaxp/kKJCxLZ454NbUly7IVbG0DHIqxdwtqekhba2IlXh2B&#10;yPY+1dNN3VjKSV2Y/hK8nguNzyAKw79a7/TdVjmhKTRo46bvT615DL9q0+52zKd0bcrurSsPEF1N&#10;IlvbQ7weMqpyTRUV0OE421PYdNtIVlL3E0IGeArZGPaut0a0tGQKJuOvWvCLW+1KG4RdsgXODuPS&#10;vQNC1G9Kqy8rjpXn1Yvozam4N2R6PPo9rcYaOQqRwMVXTSfszEoRJ79xVPTNUkeMB8If51YeeTfn&#10;ccH3qIxbWpfKk9C1EkijDDip1+mKq291uQAnnPfvViNs4wwx/Ko5WjRBK4XBc4GeKWVopLZl45Bq&#10;Y2vnIRz9cVX+yyISrHI9qLCkeQ+NvD9w9zK8at3IxXCx+Db+8vhvOC33sjtX0VfWNvcN8zBWx3PB&#10;FVY9DVZVKhSR91l/lVwrOCsc7pt+hwfhv4f/AGe0/wBIZQ3QDPGP6Uat8PVjc3AYuByMeteiPYzI&#10;fmkAxyQetWJru3hgIkGePSoc5X3KdFSR5Ba+C7q8m2iNkUH75HaulHhGz06x+Y73x1NdENfs2l8p&#10;Cq81o2xs79R5kiFVPaqjKa0I9jpvc4OPQoZAw8vjvj0rnNZ027guFjsTLjPY4/WvbZbOxhQYCHPb&#10;H61i3umRvMJUiDLnb/u110Z30MpU5RsY3hqG9FtG0u7gc5rqLduxNUVH2Y+XjgdcelTRNkhs45rC&#10;rGzPQpz5kZniCyn3ebHyDz9KrQXE6KEU7R+tdBctldh59xXMXjeXcuVYAL29qUVdGUlyvQmv0MiA&#10;yScnj6ViXEZSZcSDBPTPNTXeoNPuROAPTrWHMkzXAZtwX2PStEuVhodGWk2hUy3t6VDcNIrj5SCO&#10;uaj0uaTbiRhkcA1sxWEVzA07TKsqngE53CulRUtUZzTRVs7xkiArYs598XzqMHjgViGNo3ZSOAcZ&#10;q7YpK/3ckZrmknc0Uk0XnjhUsycHHeqxuI92CCTnjFacGnTXKnjB6c06LwvIW3M5z7Hg1Dmo9TNt&#10;32Ktnp0ksh5AVqilgmsbnu2eMkV0drpDWpXErZHY1JeR+YSph+Yd8VrCpGSIldaowWmLREEYOPyq&#10;mLhw+0H8xWnqGlzxwGVmJyT0Fc9cOysUOQRwaUkr6FKq2zZgnjb5WAwODU8YjYjoR6VzVtLIr/Ly&#10;M9K6LS1ZsNKNvpzWcYaltpoq6hC6viBcn075rG1PTriSMySYjQdc11txGv3lPPrUMljHeLtndse1&#10;a+6czv0PM7ia3MRt7cKx5+YjnNUby21CSyZYw57EDvXqY8OaXGS3O7sNtW10qzK7dh/KsalV30Fy&#10;za1PnJjrNpcv+5kZM8fKc1n6zcX1wRuiZQOwXFfS83h3TZj+8j3VUvPBei3IVvKCsvTitI4hLdEe&#10;zqJHz5pMUhVftduwHY44rp9MvbeEKqNwD+Vesp4O0hYTGyhvcrVdvA+lliY9mPTbRKvGRbU+iORs&#10;rn5Pbp+Na9mS4Hf0rbTwjagDynUH0Jq1F4dkjI2nIHcVl7rBKS3RQhs4gAzDJrWs4x5JHrVaeznh&#10;Yl1JXPp2pYruOFDuJAx3qGrHXCcLD7Rl+0NG7Db2qw9tDk4GQfesqOeF5dyyfO3UHtTlmkLsikgd&#10;M+tNe9sUtUi3PaWzLuB+b39areSI3+bBHTgUjzSIvr/OootQhlIj3LnvT5WhcvYveXGyjasf4iqG&#10;rpcJas6KFUDt61McZ3B80y/voxavG5HIxirjoQ4vlZ5FqXmS6wzEnhuhNdVpszLEgLY44FZeqiOC&#10;7Mojye2R0qS0uJZAPLXGK1n7yIotqNjqInIA+arUcm/jPJ9KwYbvEXlsRu+tWLO+SN8s2Pb3rLlO&#10;hPU8kg1u7TUFPmODu+9nJr0LwprlzDHI8kgb0GM15VPYzLe+Y0TIqsevFdx4Dtrm63M+TBnlsfw1&#10;6VWlZaHmTnyyPQrzUUvIUbzBxzx2NdRaXEM+iiPdtBTnHrXM2Vrp8CbVYOMdM54q495HYWf2lQoh&#10;7BxnP4VzqDT3OiMpSkmxbnToYLUXERO8Hq3P5VjvqCyRSKrEyFeh65qK+1/VL64S1jYJEx7ADPsB&#10;UkERRXlzGQV9sg1lVjHqXKavZHc/DOW1tfOmunTfJFjbjv3rm/F2ltayz6hbgmPcZCO2fSs/R5Jo&#10;7oLCxDA5bntXVwT3F1m3bbsYc7hnIpUanKuUdCNrpnAf8JBb3EZkCtjIBI962oNUiVwitwuDzxWF&#10;dWMWk+I7iy277eRSRgZwfTFO1ApbToY45CpA528Vv7NPWJhW5lNpnbzyrcW672XkdM1j3KsNghfI&#10;U4K+g71j6fritq3kR/Ou3PXpjrT9E1pbvXLq3dH8tF3EY6VEYu5lOaS943rq8sI2iBlX7QqjcvXH&#10;pV23ukli3Z2/U1x+q2cj3/nbHUsPlbsfqat2kywqFabcx/hzWs4tIVrvQ6lVFwDGvcVmtod0t021&#10;c9alt5lCxs8u3AztHFbmkXgulLK24KevtWLm4o2g+lzmJIXicJKpB7cVN5EjRgxgkV1l7aW9yys4&#10;UOnQmq0whhZRjIyAcULEq2xs4S6GEun3U0WVjy3YdK4rxr4ROoI8nkskye3+c17Fb3EONpGBT5ra&#10;C4UkoGyME04Yxxew4xex8ba7ol5ZXLhoiuD3q/4XcwYa62vEP4XGa9/8deAhqWnyy6cEWQAkqw6/&#10;SvnPXre/0e/ltbiNkYMe1d0aka0boyqUuX3jt9P1xWBsIYood5OGUc49a9H07UAulpCzk7V6+9eC&#10;aTfONRhkZwAvXjivRtF1MXUohSQAbSSCa5K0LO5lBpSud9YXFyN38Xcf7X+FTRx2+okwZ2k8gHtW&#10;bpUu0xrISHIwMGr9pFt1iJ1wFJyfx7Vy81je+hWl8Ixxot3N8vzYJU/KPeuq8N2H2G3AUhoicmm2&#10;l4I/NtbuMMisQD61fEkConk8RydwelF3Lcn2KbTNeWx027t1+0WqnI5YjtXkXxT+H832hL/SYN8Y&#10;PKjrjPavUItQjjxDIwHoSeKsLJHMOcMO4rWlWcDRwTXKzzvwPodlDZxzSqVk7gjGDXaxyKiEL0Aq&#10;nq1hJZyPfWqhosfMgPUVnm5u/JWeKMcdUPX61NTXUijTVLTqad7C00DMin5htHGeaZaWMTWrKM52&#10;4k96tWMzXFsWVQAnXnpVWF5Y2kLdD1/xrm3LlFNKRVsrBoZ3UNmI9CetTTKwQFS25T2qzEVNozoc&#10;tnoTT7ePNpFI33WP4ii3UIha38iXCRlVKsuc+/et2O4+QbWGe9YF9ZhWS5TPy8MB6HvUumSCb92k&#10;uSDjOeTUMpTsYHxl0Ua1oE18sYa5t4jjAyWFfNVlqyweZb7Rbsp4jIyufp2r69vlVopIpDlWUqT+&#10;FfJ/xQ0ePTPEcwVgWZ+ijj2r08HLmjysusrxUkP0vV9PlvIo9Qt42UOPnAwR/wDWr1S0tbL7DJHZ&#10;lRE4yF68e1fPUbL9sj3SFFB5NemaF4gu45ILWMK1tgAOp6fWtK1KXQ89O07s1tW0B49sMICeccBz&#10;0Fdl4M8EmXSGgurvzJhz8r84rm9Y1KVZUD8oijB9/WoPDniOfT9Q85ZWAB99prKVKcom7UbqRp6x&#10;4VPh3VY5vLWaInOT1BNegaT5V5BA0KKsa4OD7Vhw+IrPxFeQQNPE0j9mOOa34oJNNuo45IzGkoBH&#10;Io9g2rim4qeh14+zzWKB9q9MdsVdtLZYVCqxIxxWJCfOAjAOCKs6PdywyS28wbCt8rN3HpXJUg4o&#10;6otM1mkjhPzdvauK+JlrbyaPJcQsCZGAIJ4rq7u4tVQySygDHPeuM1W5h1C+WBeIIz1J4NKlJ82x&#10;c/dV2cBteys2d1ZMY2k+tXLG386Fbp2JKg45ro9f0mCfTpkjmTzNu4RsQCfoKyfCOlXl5ZPHOGSN&#10;eA5OAMe/rXpxoXd2cM52shtrqU0irbRPtMbbmPqPSl1OZHeMKmDkZwOPxqzp/h9k1W6nYyG2Jyu3&#10;r09+1Ti+h0uZrO52W8N0Qry+XuK47fStPZSWlyYybTL9hIkliYJGUMByO9WLKSS1m3pN8ufmUelY&#10;4uNPlnLQTyyR52mQAZx9K6bSbaymkUxvuXGduDnFZuMk0gXYL5reTazsshcZHP51oXWoaDZ+HFtr&#10;fT7a4mkHzswGAP55rz7WruCDXZ7eQD5WyiFuq9sVY8q3kCXlm0xt24eM/wDLJu4Nac1tC5aSTZze&#10;vSbLuWG3hKkc5X09KwJracSCaQnb9efxrc8V2s7TrJAjrzxg9KzLwXlvZDbtlduqtXLOinK4c+ti&#10;xoVxJcRPDJvJhy6HJ4XuKvWDRXkUsMjx7HHKMeh/xqzodibrRUvI1MEuNj993rikv7a2+yixtkZr&#10;qU8sqgbfc0exhpcUW7XDTba1j06W0jjyWyChNcz4qt9T0yx86009poo5Ml0bIUf7QHQV1lhYTWBj&#10;+3E+WpyG9D6VuWzWrXSz2MyFz8jK3Rh6Ed6cm10CLbWx5Bo76brl8huk/s25wVmUcRye4965Txjp&#10;NtaXksMNykyo2FYfxV7H4m8NQ38cs0EcUVwrbjFxkn1BrjdQ8G/2jF54KrfIDuC/df8A+vXRSqpq&#10;7FZx0Ob8Dyy6aoG08ndkdea9K0fxMs6PaLHtwOGbrWFZ2o0tIrS7sYmdF5diQQP/AK1Zc8N1c6pG&#10;NNVlJbg+vsa5pWnNlRbhG56N4fvGzLHNIhkRsoR1I963hcs0OUZd4PI9a850O11Cz1bbcAqccAjr&#10;7V11pdW7SOsu5JAOQRWM42ZtTkmdLa3ttLa/veo4Jzzz7U+e1eOEbJMxnkc1giOFp4Zo5jww57H2&#10;Nb98WmiWOOQI479iPSotY15ilcRxtHy/zDPBJqAaRLIiyrL846e1TWcJS88ufcykcjtituIIjBVG&#10;FPTjrTvZieqPPtR8LpqGqg3yttUZ29CTn1r0Pw5bW1lp0dvGOVGCe+KkkhVgdygsBwe4qGyt5vNZ&#10;42Q+qhuamUnMxVPllzGuFEbl4W564z1FWg4lT/aHeqkUUoIOMnHSrLsFgKhcMOce9ZPQ6EWI5SQp&#10;DYZeualX/XF+meo7VmHeVJ74zVuylYIuelTITNSFzHx0p08KXMLRSDerDGDVZpCU3c0W853/AHqh&#10;3KR5zrekvpmqSJdb2tnBMbE9D6VwtrDdW/jKR42kNnkMM9/WvoPUrGy1S28uZckc5rmm8KWP25Zl&#10;lQKp5YEH8xXp4O0k9TjrqSehj21xFJIqq3JHIPWr9xObezUZL4Ixx0FdHFoXh2Ab3WCSbb9/oay9&#10;evNLs7ZoZZkj2KWGQCWHpXUsMn1HGUuxy2s6na3N6V+78uVIbp+HpU2hS27ShJpCyEcE1xOuavHP&#10;IF/s9o2JPluOQPpW3pFqrW6vcM3mHGdjEY+vrUPDvYlzu9Tr9W0mylhjmt41WXdlm/vCqenwWqXD&#10;QvkHv6Vbt9Vjht1jIJx0wKzrqaSS5a4hQ7DjKgcisKlPp1NVy7nSLa26gLbTHjoFbg1FrNjDd2Jt&#10;pRHI2DtLDkfjUOlmG5tPMm3W86H72ev4VbuEkng82IrnuexFRGLT1NVa2h418QfC+pWOjz3MCtIA&#10;eFUdB615jpNvd3SNA2GlQ5YOvzEV9UW7pexva3UYZOjA/wBK4/xj4Hs4t2paenlyAckD73tW0avK&#10;+WRhKEt4vQ8gXw+IlSX7GRxkNjIqS4uJYLN57faoh4bcQOPQVe1nxfPo2nT6SBHKuchXj+aI+xrh&#10;pdSuNQQq+1Yxzt6V08t9RJpbM67T9aklMU1yoCD+70Nd/oEcd7aJcQtlCcBe9eUeHYHmKwySFYSc&#10;5z0Fe8fD/Q7Oz0ppVcSEocNu6cenrXl11yvQ6KN5OzPNfGejGN5J4JNzhsgEdB3rlDZnWYQn2pI5&#10;V4USHAJ9K9W1ixFzcPHh2JJHHpXG+IPDqxQLgmL58qynvTo1HYTik3pocdd6E2myrDdL+9boynI/&#10;Oul0/wAOy3dm1xNKoaJQ6h24/D1qW7sbuaCNJlEkeNyyg8jHSpdRW6hu7WFiHjQK2R0au2nN294z&#10;qKF/d2Mi4sbm4v5NxdyE2opP3R6Vt+BV1WxtL26SSVZYsLEewBHP4VdtY2utXXyFEUeVydv512lr&#10;b2UVrdyRKpRjxxgUufm1RHK1I5aHxVqTujfJJMFKvHjCuDVvw/e3r6kXdo4J0y8WDhuB3rIv4ES5&#10;ikhHlMrEnHetfS1DXCT3cSsgGTInBGeM041OaI5X6na6Vr0GsRyRyWq2uoIu5gi4jmXuQP4T7VBb&#10;QreSzRuxAXpkY5qvbXVisCTfuxPCPvr3rPfxA371bWMZYk72GAvqKzcla5ko3eppSWyq5iYLnpwa&#10;4zxb4PhS3k1RJmMqNkIqZ3fWtSDUjOzG9di4OIyvTr0q9e3Je1MLfPHwwqZXTVg9n1OZuNUbTYrS&#10;CK9y2wEjbgK+OQK2dAbTdbjdNSsovNzknGCR9axdW0SPVbdyrGKZOVYHAJ9Kq+G7u8gneG4ThOD7&#10;elU/h0LjNSnaR6Bp2haOpE1rBsaPhVIzj6V0FnNGRsYjcvGM1xmna5K0vlQABz1A9KfdXUsd75nm&#10;MM9cHpXLJvqdKilsjs55pohuUcfxDvSW0zeaSXViT0yMj8K5LVfFUlrAqKN0hHQ/zrm9L8RXH28v&#10;dSkxnnYT0+lL2PNG5Tkloeyx/ZpJQ0u3OOM1k63MdItJblBtjL5X6+lYdvrVvJ5Ewf5G4C1qa9Kt&#10;5obMEM8bLgqBRGjZEyatdFXw/wCIL++mQ7ljiJyVcc4qh8UfDaX9ibiGMGVRnjvVbQLS+jjH2WJ2&#10;QNy5X5h7EV2CWV5caWBKWZh/DjmtcPzU5+RhO0467nz7oWiyRayJmLptbnHAFd54c0GS+1UzLsQA&#10;5Mw649K7Ffh9cSzG8lX7NAckjOWY+w7Vrabpun6c6LCylWIyCeT6E121q11YqhTsaukWljHaCBhk&#10;KMF35c49PSnan4f8Pyo32i2Bd/mDhyDRdXBKLG9nG6MDkkcise8kkjjVRBtULkAPkD6VxNndyp6m&#10;hH4Z0K3y6ySQlSGwHOadNYaS0kV1KpdI+ASMlvwrEgmkD5uGl2kfLjoKtWsl0iSXaSIQD+7Qt973&#10;+lTzMfJEbe+CfDGpF75beT7Q+fm3kc/SvMPiB4Huollm0maRyRgx45GPevYorjz4QFZLcqSSRxk1&#10;Va0c3JZWLSHorfdNVGpJGU6S6Hy9o1jdWWuRR3ismH+bPrX0XrGnTX/gsR2s0cmyEFTjPGKf458B&#10;xalpLX9nbILiMFmVR09xXLapqOpaT4S8lJnRduNoOMivQhVOKcbpxZznw28K3F94ohs9iG4llwSB&#10;wFzzxX0b4xktLOyh0eDaEhjCKAOvFYPwO8MtY6FN4iulJlMXyEnpketU7+RrjUGmk3N8xGc84rLE&#10;1LRFCNrROUvdJgZWmaC3b5iSrx0/Sre1DbRGm0DBCjHHrUviKPUYpC1uxkjJ6e1cRq13qlvfJNbM&#10;0J53qRmvIs57m0VFM7LVLG2MMnlqjqRwKxb5Lnyo44CFIX5lIqTwxcXd87pdkKrDg44zW/8AZY0i&#10;AJ+ZejAVXtFDQ6ZQ00OFn0i8KCUzHJb7o7Via7YMsQijz5h6kHvXouqI4iJXv3rnNduLdbcFYCJl&#10;I9ww75rWnNMxlHQ8pktdRWcptff+YrodFtZM4kBzs6e/rWrpscF1qjSSLsUdgMZrZ0+awkumMcZJ&#10;QbT/AI1rVqKxnSpu9zmZLCT5p3Ryozj0qXQtTms7kxRYaKceXKjdOvB/Cug1O4hKENGcd8dK4vV7&#10;5bbUUe3jRVB5XFLDzluTNKD3LfjLTHsbqO6urEzRsRvUcYHY123hTSNIayFzaWqxllB2kc/WsY+J&#10;rjxD4d+zXkMaSWuF4XmSPsfqK6Lwt9ottNKrGGQKACfSt8Q7pNGdOCU32LzaXYzAI1vGXJxuPeka&#10;xvrWcJBagx/3icVdt5kUEybMn35q415M1sZAg2dOOtcet7G/KiOzMirtdGVsZOOa0PtBZSGQtgZz&#10;niqMF5mM4+/7VYsbkmJlIGM5961ijRFi12y4kSTGOtXRIY2GW9658oDMf4cE8D+VaEQkIEW04x1z&#10;0pyhqVGWh0VvcuE3Lhhn6cVZMitEWPTFZVoWWPawwRUiXceWVm21hs7Mtld1RpjgZ9zUjsLeMuvC&#10;gc4qRWhU73UN6ECo9WeGSxIXpjt3FNwTMneKOeuNeWedo4iZFU4J9Kv20nn25V1HI4z1Nc950Ud6&#10;0EcAbvzxmtDT7jfKo8p1HII60ezSVwp1LrUxtX0nyb5riFCfVantb2a2bCrjOMjFX/EMczBWt2K5&#10;6giqNtCow0zlvUZ6Um7oSVrpGvp9419dIrbsZ6f0rq4LGFUUruUdSM1z2hRxoxKjbgcZHWuphcSR&#10;AEAfjWSk4u6NeVOOpi6vFBEzHaR9DWU9zDHjZJkfWtXxBprXTfLcGM46DvXPjQ5IZQzTMc9vWuiE&#10;oyfvHPdxdkinretSQK6w5Zj6VgpeXEhYSqwyfvY9a9G0/QLZIRLcWyA4pk2j6ewKRxbc961laC2I&#10;vNs85sY/KuPlBfmrl/bFk3bUGe9dM3hJRcmUTLt9j/Kql9pflxFASx7UKpGorA52jqjk7WQq+xct&#10;/Sug0yH73mbl/iGeM1nHSZEu1mhBVt3IPQ1sSzCNgoXa3oO1XTklKxXPzRHXE1uk6qGXpzitGzvY&#10;TEFRUGfWs86CZ1E6O3PPB4qxa28ceIySCKK8LsmnO2h0enTjA5BrUju9o9fQ1yxljgOVf5scVe0+&#10;6aY7WG3HQ1xSo6nQpKxuC6Dk+ueaRXyxY4OBVFBIJM7ciluroQFmKnaBVqCWxDkibU7jdbcKc4yK&#10;4e/hka5GyPAzzmuil1aAxnzG6dcVyuq6o8kzLArKDwGx3pcz5rGUrXubmjWMKI3msh71rW8cHZlw&#10;K86jutShkLGUlO49a17fULgKckjP61fO0ymoNHX3BhjQlmX2qhJeDH7rBI681ztzqbGL5ic9sGql&#10;tqDZ+Zl9atO7Mk10OuglZvvsQauQH5u9ckuoKR8sjHNXrbUGRRyW9KipFN6Fwd9DqivyVWRsNycd&#10;qzE1P5PmYEn36U9ZmlICnms3TZbVjRy5fnGPrUUikNlQAarkyIBkk+uKmScbBleQO4rNxa3JESVk&#10;+91q1HeHH3jVYMkgwR+NQyjyz8p46DHah2A1VnWThlVx6GmXdjZ3Ue1owv0qhDI2fvHNWBMR1Y1D&#10;Bxi0VZ/D8EalosMw5HFcvM13b3rZB8sHnI/Su5S4bj5s5oure3vI/m2iQdCBVRdgtKLujiL24VrU&#10;5JGa5Wa4kgl80MePeu61fQ7gwuw6DkYFcJe288c7RzR5A44FPmu7DdZORsaTrImYI6tnpk07xIw+&#10;z7omO8niqelRwhhlcdiKi8VzyRIHhViPTFdMGti6kvduzIvI55UxM2cdc9a19AtN1puXB9eKxEuJ&#10;ro7CMHFdHpFrdxwKw3DjnHeraWwQsrsSfTgrFu3ciqV7C0ZEiLuUDnA610UFu1x+6kO31q3JoiLb&#10;HbJlCO9Q3Yh7aHjniCPSZtR3Wtysy/XOT6gVsaLrSLbSaZaWJ8xUz5hODj2Fc5458E6hpt/b3drJ&#10;tWVFl2emef8AIrsfBOk296yXkqujRQkyehr2aljiqz95OKF8JX5UzLcMQclQD1+tdncQ2V3oy2YI&#10;HGVYV5rqFxAvipbeHdHCNzk49K2RrMYgZYJgHJCqPSuWcGpXNEuSbublvZmPC+WZGUcMorMij1GO&#10;5eN1IUngHtzXTaJdqkK+cpZ2PetG+it5H+0x4YgjIUcAfSsqlNVEWmpIzdKsmMGGYCTOWbGK2bOU&#10;rshUHIPWqG8kssTce1Mt79V1C3gDKGMoUnOOO+axjSt7tjWLUVcpeJrC4a/hulj3EPyVroLCTTYY&#10;w91Gr7U24buSOlVdfluJ9RmtdNwwQ4DDkA1zfiIX2j2KtcTKXlBIKDnNehRpuK1MqjjKpzGadJtr&#10;XxVK1vdgRSHAjKjIB9xXSWUcOm3SxrbqrMMyyE/lXOWGhXlzYm/lmdbkEEDoSOuak1e6vVvlgZS7&#10;hA2egxWkmr3sc7SqScraG3q+px290sTxb4SQXx1x3ri9TmuLLxE1vbStPGxDREL1UjjFbD3U11dx&#10;RzQkGRflbtVmO3ms3jZot0yNvhkx90Dsfak0pFuppyoj0drueVpLwvGcbVBFdFoZvrfcCAsRPp1H&#10;rXOJrEl+7Wl1EYLrfxJGPlYfSu5tluH06NVdQAOoHNYujpYlStK1yylyXGd2D0rK1XVfsuoxRMu8&#10;ZBbb1xWtZWsLRlQ5EvUg9KytT08Sagk3UpiuKVGzO5VG4PubitaXQWS1uFIIzjPNP8ySMgA9+tYV&#10;5BGgjuYWZHXg47irVvI0yk5Y4P5+9ZSSGm1udJDNujCk54rz/wCKvgOLxHbC8tQEuEzuAH3h2rsb&#10;BmZMVpAMIuADxzUQqSpyvE3TTVmfHNzpp0u/aC4U74SVf6+tJpt5cwXyywSjG44LDivfPiZ8P016&#10;2nvtPjVbvaen8VeCxabNZXj2d0Ckyna0Z6g16cZxqxucVenyLTY9m8J3tvqiwRyEJJjPXqa6pmQ3&#10;QUqMDgGvGtLe/wBLdHjzycjcMV6Jp95NNHBcwsrb1BZc5we4rz5QszKE7KzOpu8eUAWx6Gk06aJb&#10;IRGYMoOAc1Tl8rULZvMMiMnHBwKzYLHUIIfNt23xZ5XGSPelbQ6lqkzrXh+1RsOvGVwe9XNHUx2o&#10;SQN5gOMms+wL/wBmRFWO4cNj19602dvLikU545HSp52Cjd3NBkSS0MR6c5zWPPZsq7F5OOKtxXUc&#10;inDZOKgsrvfetDMo29VI5BFaa8pUklqZenzyQLLDIpCux2k96lcup+8Tmtcw27zjCpjPFJNYRs+F&#10;7VnZPYizM9Nj/Kgw4XkeoqeORo7YKw+QEVZSz2z+YoB7GphHsZkdAcn86zuxaobDKGAHXipY7SGR&#10;jKuI2UZIAwKr+WI5RsXg1YSRV3jd8w6r7Gnq0DIL5Haz3EBZOuM9favKvHXh3RdXtrma5byrk52s&#10;TjDD1r1ifd9hJUB9nzD6V4j8Rr+a+1CY26+SgwDj1+ldWCupaF6OOp5fqXg+6s7R75tsturYd0bO&#10;0e9ZVnrEtvILaFlMW7n5ea6lru/09WmSQTRNlZIyuUce9cdMFXUWuHWNQzFsL0/CvUs3ucrStdHo&#10;ulQyatc27JKRDgKxY8g13mi+G4jK9pdLHGCmY5fX615ZoWtiJg1uT7jHSu4svEUsyxbZGDnjnvXP&#10;VTsKmtbtlnxP4JvbaP7VpzZfOQyn+VdL4Y1HUL6whttUx58WF3njpVCy1K681VWZkBPRz1q8980k&#10;guDsLoQCQOD7msJV3t1NZUru6PRLGGS3tlzcFhtABArh9X17UItaGn6crTXCH5o34Vh9fWuv0zUS&#10;YIojtIdAVIPWsfVNEZNSuL5JC08q7VUD7tZx1b5kbrSn7u5n2Ca9qlxtuJRZxZ+dFOSB6Vta7dWO&#10;maQkUixhVHB71yd7qd9pkkf2yKXzAesZPzev1rA8UXR1SR3WSaJMcRvwa6IUVF3MlK7bkxPEGvxa&#10;p5VxG0kcdplVI68+w61paL4lnvmhWVlhCAZkjBww6ZKiub0zQbmGA3hd/JkOFcHG010dhfSWN2sk&#10;qQmSEZfKgBgOxHautSurHNNSlqkdh4g1iXSNJjbdBPFLndLDxux/Ce4xXG6j4gg1O4haawkihOFL&#10;hyQT60ul2aeKtZuw8slvZSuZUgByu/uM9q1buxaxiawNm6R/w7uh96bbS0H7TXliZ/kyLL5ltBKL&#10;XPJUZ4Ndld203/CHrDpM8S6l/wAtB5g3hT0OK56yZ4bG5IZ+IvlTbkZ964zWL37SqXG5mvIziXHb&#10;ngjvXKqjk9UUrRXMbf8AZOsWzmTXYxf2+PkkcYdPbPWojq11bWkd9oM0jRFjHNC+X5z37kVu+D/F&#10;17HZi31pRe22MbpiN49AAetdL4a1Lwnm6jt3SeZ25t3UIFJ9fWulO+5inJq6Oeuo9SvfDaX8VlES&#10;uPOU8PH9B0Irlb66tPtEVrNMIt2CzkZ2D1r0yT7a2suukSwl41y2nOAAy+o9a8711bTxJqE5j09t&#10;J1CNyJIwpVWAPoelJ09DWEmlqzRtdehW2TTNPUGGMZaQjmmDUEhvAzx7nOMOo6VmWOlW81ncWo1J&#10;IbpVU5JAL+orI1db228q3W5Zgjc7T1/GuWdORbeh2HiS4tbzSQyakfOLElN2WU9jXOaXFqDRSPDM&#10;jAcq5ODxT4rQTac4eHa2zg45zXP3v9o6daq0e44baRngisXNySS3BvZvY1VvtQubvyftW2UdM9zV&#10;+fTNSs447iSRll4dAT96n+H/AA3Ctp9pvpAXnHmJlsFAfetjR76yjuDo14wuLeQ7VZ2yUbt+FdEI&#10;QZPM5a9CrGIdXMS3BSSTOOcA49DWL4oJ0i7ey0+2/wBITBkZgP3QPTFaHiKx0PQlury+vmtbhG/d&#10;pu+Z2HZfb3qBPFml3a22oNZEy7RHJuIO8diTTkvZ9C029HuWdFvJrjSluLr97JGdrgctXR3NjbX1&#10;pCyXKK7AY3KM/wD6/euVvpoOXssQSyqSqZ3Kcdq5i11bW3mFuy/OGwHQ9q41CU3dM00gvePWLTSz&#10;ZI0bIJeeGDdaktLt7hnh8koY+PmFVdDmuhpMZutxl75GAPar0l9GAqrCBJ3PQ1GpcLNaGe+r/Zr1&#10;Y5o2DE46cV1Gn3sbxYZWj3eorjp7iae7LNFuRvlZSM1v213tjTKZQYGc1Mkim9bG7Gqbt2Q2e+am&#10;tI7Vg3kkBg3zAGsqC+jebZ9zjj2q7ps1uAzNwSfmK4596TTC1zUVSW64wPxzTpHCt8y9eOKpQXO5&#10;mAYZzwT3FSCbEyxyY5NZPcrYkut6x71xt7VLbzBo1PRscjpUixkfu2bcMdMdPaobtVhj3DkVk2DZ&#10;owMGjPTI96hj+SUtxg9jVKKXMQ+Yip12N92TLU+g0aUL4xjrXCfEzUJ/D8H2qKP91ckoH6BGx3rt&#10;7Y7lJ5J71k+OtFj1vw1dWr/3CR7H1q8PUtNA1daHhd/411PT7BplmkuLgfcIIwvvXJS+Mry6c3Or&#10;3HGeR1I+lUPF902l3JsYpJGkQ7X3Dhf8a5y1i/tCd4ppOH+6xOOa+h5tDibO4m8eQFVWLLBTwjLy&#10;a7DSPF1tJDmVWXKDaB3rzDQfDcl5dC3dQR/eBrs7Pw3caeUR2LIR8hC5AI7Vk6qRPM29jt9M1tpL&#10;jYyqVboOoX8a6WzuJGmQR8JwJQV/rXI6LpsqoisNjjkk11+jNGS0LYDovU8ZFYzqK9y1FnSm3hu7&#10;ZFhbaR3FN0zzLWRomXI6D0IqjpsjrMGibMZPIrpotuMhQTjjNc86tzaGpz93+71NjHgZ5wBxVxmS&#10;4s3hbDMwxjvS6tGsVyJNpCt+hpLRRIgOEJJ698VjJ31NY6M8G+J2g2kl7JE4/fZLZxjFefto6RlY&#10;VyQx+8TXu3xY0aQOt4s4jVvlw/T6ZriG0eH7PDJE4bIy3Gc130al4nNOHvaI5zTrGO0t9rOTt7Dn&#10;Neq+FNYCaYttsAjCYznmuDlsbeAlmk6jhWP6irXhm9UXCR7ifmAPfgd65sRDmZ00Zcj1Op1TVWic&#10;yW0kagffDen0rF1mae6RcnCnB4qxr0FhcXrwCZWkK7mAPc+tVlfyrUx/eI6k9qj2XKJybdjXtnsY&#10;tNQzyIjFcLheP/rVi20QvL+4ZEE0UWF+h9Kq3d0lxYvCpBkB/dgdzVjRI/sWlRwlz9oLlpeetaKL&#10;5WzOo7NJFuwMsF4IJIl2AEeYp5z6YqSe8uJYJLaPcio+ST3psV9F5mzoy5p1jMvlXE02CN2DnnI7&#10;1CbjEiKk2ULi6toY/wDS2+UDGVGTUMksN9pxjiunjgiO5yBgn8f6Vz+txS3OoyGNhJEDmP2qRY5I&#10;bEgoQ45IPTFaKSgtCpXlc6jQdZUW8kKgS2zrgZXPPtVeaaS0gdtqsrDoex9q5KzvJNOUbdxVzuT0&#10;FdxpMv2yyiuLlV+ysMMQvzKfX6VNm1YxRJp1ndmzjkEagfe+9zmtDa5VfM5TqCvamaml/pzeR5Mr&#10;wEbkkQErgjgisi01iSKYrGXJLZGOoNO0kthpp6XNqK7SOQrgKF65Xk/hXnXjHWb2PVv9FkVMHO6M&#10;Dn8K9UWa21lomEKfaYSG+TgOPSuB8aeF5ZLh7izjMe4k7cY+nFVSauE4OOpV0bxLZQX9ncPI7s3y&#10;TKnDKfUev0rb8UajNb3sgtyJFUZ3dAR615peeHtWtLqCdIiZEkV+hwMHvW7rzXuoaoY0DRQ7hjnJ&#10;96uVFOSLVayZp2Wr3Wr5tY7bJQ58zufb6VNpmkXd1riQTh0XPLGtLSbGPTrWOaKF3kAOWTrmp9N1&#10;lrjUmihh2zgZAPX8qTjKOiGrSs5M66w0m0kiMLShXjAwc4ya6TTXS3sxBu3bD1PeuC0iTUby4lDN&#10;HEA3IzgmuhtpJANjOCuea5KrexouU6RNQiiDPFIqv/ECPvCsqb4jRaddPaRIs0u7jOMn2BrmPF2p&#10;R6bp8k0jFW+6CK8gvdfhjvDMzA7m5YHJFdOFpXV2xSkl0Poi18cXepXEgjtMFf8AWIWBZR+fNblp&#10;NY3UEMpdFZ8MNzDKn3r5isPFM0LBoWAYtlnBJyK7vw34nur+SFcCRom+XsDnsw9K6J0dTWNSLPfI&#10;41uQI1bZkZz1zXIatFdw3skcd9JMI3OAqfw9a7Dwii3OmQbpV3KoZcEcEjkVS8U6fEsIWC7ijdyR&#10;I2PmI+lcriaczizh2vGmdtruzMRgDsP6U+G4WBjicjBxjPA9aYIJLOdikMhQ8biOp7c1h3c9zHO4&#10;bCnceoBzRyIpVDoWvjMBZxXGxGOGJXdXW+HIv3INxKrxqBtJBNeZLqsFrbtcSHYiDJduB+NYMnxW&#10;1FZWt7CZIrdW4Zk+9/8AWojBg5LufSEdwLe32oAY34KnuKksvBOkavCzeWky/eAZeB7e9eb/AA58&#10;Tx68iS3l6kYz83PGa9d8P30Vnc/ZUnRwQGUoc8VtBNHPVgrG7Lp8eleCbi2iUKBHwB2rxyaXZuZR&#10;uHPHevX/AIgajBb+GWjWYCSbAUdyO9ePzRyKCwTnvxxWeLd7I5qcXzMijeOaJvMXGK4/xMIJrlkg&#10;wW7gdc12ENs00EgXIyK5AaXeWut+bksrE7u+fY15krrY2elkVNIlks7hVkUFM8/SugNxGw+ST5W6&#10;Vz/iMxxptkk8r3HFSWF7alI1NyrMVG0jvUyp3jzG8H0NyMnyzll56g1z+qx2wY+XgsORjtV7UJi0&#10;e6IfKFLY71iwxFp181ifMIzjnFTT5kTN62Mu5tpp2dhhcjkgdK0fD3htxE0hlO5s4x0xXQLZWuGW&#10;Jt6r6jGatRMtrDtGcfStHU1sXGEVqzh9f028tBvDDy8evX8K5i+t4xGjSQbd/f1r0vW4P7SQKpwv&#10;94djXI6jbxtMtnMC0aHPy8YrpoNnPVgm7mVZRPbeVMsg8vGCpHUV2Gias8tssEShX3HH0rm3sopJ&#10;BGj/ALpRjBPT6VuaNYJb+S8E3m7eQQK7nBSSM03HZHUW0ayONwzx1xmtoLGLcR4AVvasi2mht4tz&#10;HDN1IrS01Wug3k/NxnPasJx96xpCxCbSHymaNSr919aqWN7mWS3WF1buSvFbtzC0cQZgoYdjyazb&#10;OGS5uuZAF5PHSteRNEptMvqIjLFhQScB8fzq/Db+W5kaZGXOF296fp1pbtu86QKV7dKkvL62s4Gi&#10;s7cyPjG5uin196qMFa8hTnYiZXEoYnC+me1Omso7iItHMysB0yMVmh7yTMk7Ek9T61oWUm2Ibhjm&#10;uKfLzm0HdakEaTRqRIenQnvURBkLR7vwNTXkvmEKrAZpjwlXU7sk9RVxSuZ1G0jNWELc7pUUPnqR&#10;zUwaJVzGAvOScVoTQ5UZiy2OuOajfSJmG/BAYZAPFOSZEJ20EhxM2xgGyO9RXFnhsxwqQfaiGOSF&#10;grMQRxVyOQ5Hzg4rBp2OlNNEVqNoC7ce1a1szFCB9AD2qtHIuCeCfpTopF3ZyQc1g1crYxdaub2z&#10;lZ49xjxyCOlcrD4nmlv0EkbqoPIycn8K9JuZrc25EqrLk/d71lppFo0n2xYI1cdOM4rrp2ja6OVu&#10;opaEltdPdWkbzHbu52k8gVegNuIj5eOn97NZ3zSbgqj5eCMc1m3V4sbiNG+YnGB2rep7y0LTV9Ta&#10;eTdIFD4Ge3epXijde2cc+tZOlrNNNtZTju3pW+/2WOPG8bsdD3NczovcppW2MpLGzZ+eDnPNU9Q0&#10;pWuN0IAbPB6jFNnvgLto1Q5B4pz6gwlHG0f3vWtYRadzBqLRfhuFtIAkyjA4zisfUJo5Zi1rGQzf&#10;qaW9vllcB22pjnPaks5lWMybkC/3q9CLTWplK7YjKkNv5lw6qwGcH1qppXiHN0YVjDqp+8w4q5f3&#10;KT2Eisqsynv1xXI28U0F+75GwnJ+lctVa3RpGpaVmeoQX9u0Q84FG7GsvU9Qt2k8rcMf3geprHhd&#10;ry38tbjaV7561lX26Pehky4zgZrnje4pS7nQyLZImWKksMkcdKyL+dGkKwhdo6E9q5/7dP8AaCtw&#10;GVO2KrX+pLGdsbdfeud817sqPK9UdLZr5inzME5qzJallJjA2gduK5/S9UjWENMcZ6N6GrsOu/vD&#10;Hbnc2MnI4roppS3KnG2g24SPG0nBFU5khtyJDIAp9+DVq/hkmRnACZ7g964zWd8MpJmzz0JrdRV7&#10;HN8L2OkOpRBPlA9mzxUq6jIwAzn0rh/t2If3bZP1qqNYuDOIo0fJ7r2rT2ae5tzpPU9LtriTltxI&#10;64JrQt9UkU/K45615tHe6lIPLDyLyM4/rXUaHaznDuXLdiT0NZSp8q3NE1PY7W1vJpAGYnH6VbWT&#10;PzZ61kWiyBQGznpU+XVyNxxXHN3KS7mkswVshvY1NDJ5jEEA1jlmIz09asQS7QCSTWTQeRfm3KeA&#10;cdsUgZmXuKYsvmKDntS+cwOMBqSJtZksUjL8pYkVbhk5DYzWc2W6cURySKfvcZp2KubizBgFZRjv&#10;Wbqei2d0pZUw+PwNPikYmrCSMDz0qdjOUbnD3OjTWU/+ryM9vSm3lulwiiTHA6V3s6pKhXbnIrz/&#10;AF6GWC/LSFxF2Aq4vUSla0WZSQW0M+1YgSDznvW/bXttHGqEVR0+1iuZ9xIOOBmrNzpirLlH7cZF&#10;U5p6HQ7pFma6jRhtwG65pZb8iH5vSs2W1mUgvnjoRQ5VsREnd6npSvch6o868deNmvby3jgt3h8r&#10;CkkZA9K1fDV9qVs0kMi4SWPk/wBKpa1penCaK4t45JDIBlWHQ1Vm1S6tX+xMrnJwDjkV7laU0rRO&#10;GfvW7I6TXLC3v/DtuYUX7cjESYGCR1rL8JaNjUXSRMnG4E9M1ZhuJJPJt5ZWSXBKyDrW9ojxwqr3&#10;DqZAdsjHriohX54Wa1FJ8ySRJJJb2kbLvIm7KT/nirWiaoDZXDTxOSSqqB0b3+lVPEUFnc7ru1dm&#10;2rwu3Az6ViaDrUl8ZLSRBAEQlyehpxaNZqyR2sk1qtu908ioWI+UHn61ir5EN5NeRNgbcbyc4PrW&#10;RqFwr2kkFrvnuCwwQTjAqr4fmaS6ksrxlUN99WOcj0x61TjJ2aBySjqdV4V15bO6nkctdrIfnVR3&#10;HpV2R9P1iwaS6j8kpL+6VzzjrkjrXL+FZ4I9aWyhs+FZldi2c++K6e90tbzU2nb5URgcDovFUua+&#10;5nfdIdPqNvMkcKyCNwNhRlIzj39KzXjmu7pJLkgqDtXjGBW/c2dpHF/CwAyG9q5hbq7NxLbNtWEH&#10;j2q2upavy+RcuYbWxPltIhRPmjOM7fpXRs1tqWhpNGgEwTDs2M5x6VzYhO0/aIg644O7INQ/bJZ4&#10;GsLYmOYAlWXrWPO7jjFXUhdA0l4tSl1G5j3+V91T0P8AnFaaapJJd/KrRoT91eKr6Rd3tnGLa8Tz&#10;t3ysAeWFal9p8Fi0F2rqUk58vd8wz1zV813oRZNt9TXktftFqslu+yUdz3NQCC4R1WZSWx2qzLf6&#10;ethu84b1HCqORik0vxRpos9t8riROgUZ3ZqJaoqN1a5Ru7K4ZVkVTszyM1LpU6RXu1ogQVwQRxU1&#10;3rn2qNltbdUUHoRlh9aW3ZJIlaVQJPyrlnTjY3u31NSF4oVO1MLnirkc4YDPTHpXL3t/5DImchjW&#10;ra3iSRxqXXJHQVxzdjaN0XgoF1sX7h6YryL40+BZmvjrtjbsefnKDr9a9Zifa3mI9aO6G5tTHIoY&#10;HhlYUUqzpyuthyjzJpnyBe6ldJmKRyHUcbuorpfAPiiOO1lt7y4AdD+79z/+qu0+KPw9s7iSWaxz&#10;BI/II5FeOpZS6XdtZ3+YpC+FfHBH1r0HCFSF4nHVpuFme96Nq1vcaQ0sxXaM5I5yPetewa3jgjkg&#10;m3wtzwePpXnXgu2urYpHJ+9tpV+9nI57122naQIUkRZm8plPAPQGvNlCztcKdZuysa4laOZRAyGI&#10;n94rjPFXra4jdWhkKRlRxzwR7Vz2nx3Wn6YEaMytGTg4zuGeP0qG21SGS8VZI8MwxgnAzThScmbc&#10;1tRqJfJ4jmiIc2ko2hweAc9a6C2024gl2LKsjZ3BunSk06e1MoLYJXsO1b+nSWsoU8ZYEDNVOXQn&#10;Vu5z95MzytGzgnPAzgg1HDrRhxC4dpN2OVOQKXxToDu32m1uXiKNk7T94U3w8jMGg1BlnU/df+Jf&#10;xqHHS45TlFrQ2JLl4IFkZjtzzjtVy3YXBWQnntWJdXCxXMljuySvynOcirul3bbAjqNyAZIpbIto&#10;051COvTBFVNRhjkuItj7JwMfh703WdUS2sHk2hum31Jrn/7SW4kku2jkR2Wi+g2kjVW+aKO4ilXZ&#10;IqlcE8GvLNfjtzLLK8IcsxLAV3FhKt9vuZWDKwx161h6zbxecXTagY45rqw0kmC1ieX6vMqxmNLZ&#10;TGRhiy9K52/0C1lh3gmKXt/dIr1TU9IhkiwGRu/Heuf13RftFqFt1bKjk+ntXowncxlFtnm8du2m&#10;yHzWZcnhq14J2iSOaK6JYcge9YOsLcrK1vIXIQ8AjrUFpdSGQKWx/SnOLIVkzubPX76adVkIO335&#10;NdTaT6k9q88EDhFXP1HeuE0a9jtpFe4UZ7nGeK9I0fX7V4VgiaN0cAcjIrzq65XdI1pyberG+FPE&#10;GoW9o9xdl8pOECsc8HoQa9Ag8QE25ln+f5eC1czo9np+o6yNKQqHlTdtzwccjHvmt2XRJ7u3nt4M&#10;IIvkcEYP4VpQjzO5N3B2ZlR6r9pu2IxMQ3Ab+XtWRcWt1Nqry3Q2Kx79PwrT0Xw+8N2ytMQwJwSc&#10;Y96h8QP9gvYt2+4RSPuc5PrXdyaGMpc12Y2qJfafHctZyTizlxujK7lY+uOx9xW/oXg261fw62s6&#10;gSqAguRIRkDoDnvWr4c1TTZLm3mmBEakC4ilXBx7VqeJdbtNQshY+H7pIkiO+SEnhz0x+FQopai9&#10;6clroZ/gu18OWuqx3VlM6xoNskbE8fh/hWn4/wDEJuNg0iONRuHmO6Alh6e1cStwLSNpUUNdK3zE&#10;jCmt+21aPVdMdfJhEw4A2AFT6+9RCavyjjHlb8zU0F9Hazubq+EMCNt83nj8MVKPA+kWeof8JAJh&#10;caeq+YSAPmHp9a5y2s7iC2eFtsyyLtlQ8H6iul/taxufB76fczPamHatwEGcL/C+P500rEcqbSex&#10;x97p6a7q0l/LCIdjfuFHACjpn8KydQ0JLjXJpILl7Z9uCCpGWHvXYPZuts0dreRXm0Bg0J5254rA&#10;1K4u7m+KQRiMRjJHdj68/wBKiLlJ6mrjGw2LV71raCJlWO7tJGQTI3z/AIn0p51G+huJJtQ/eK6Z&#10;O5RuH0asJ4RJqJjaTY7HOR6+tdbrOlNe+HVzJ+9C7SfaumOhC35TzVruPWpGuEBikWTIH49f0rVj&#10;t7xNqvKsw6hhRB4a+wnIuMAjII5xWLHq2oW+rGxe08+FjhZYzytc0p8zZqou3NI73R7pbywwNoZD&#10;tx3qO+gtnkVH2txzn1rF8PWeoW8L3UN15XnyFWV+STnpXXS29lBas1wod9uS390/1rl+rLn5kx83&#10;NpY5/U4ri5h8tLrYEB2g+lcysrafOzeeevyvJxj6V0N1p1xcTQ3FncmRGysiZwfwrhvFhkt5mtNU&#10;kVWDl0IBJWuijGzFo0WdY+y+JLofaZg9wuMyhic/hXT2Gg6fHBHZxyN5rR5Kn+deVReJP7LuHk0+&#10;NnmxtR3T5RnvinaD40vbHV49TmkeeZCflb7pz1FdctVqiLK9+ptaj4jvLHUbi1VFkETFUOSCMfyp&#10;ulWGrXkq3On3LJJKd2wnv+Nc3r+ujU9VkvvsyQGRyzBTwc113gzxJ9niSG3hExB5BXJrCrFQ1ihy&#10;k27XOz8LXutwQu2pXRlaMncr/oDXRx6kL4B8BGj5YgcfSuMudfaeVo20+UbiFc8/Lnvx2rufCyab&#10;DpEss9x54RfnCKG49a4Kr6o3i7aJ3NHRpoL65+aMKxHI6EepFahszl4vMV4T90+9V9N1DR5IkaIx&#10;SDouOCPatWw/s+RjJjBPBbdnj6VzuVuhcVczxbPHGkiqNythlzwR6ipYWgkuivkgdAxVsirVzLDB&#10;cYPzjpn1q2oEf763jUq2CQAOKbmacowKsCbo92OqnH3aNQunihWePymA6hzjirtjifJZQF6EZ71F&#10;rGmi8tmhgGHAIGexqHUTBJj9K1Jry2DRhfMP97pV0OskX77G4dQOh+lZVjYNYWsW2NkbH7w9cmr8&#10;fynEnKt0PpWfIxLVEklskjDblQR2PFQJmGTarA+ua0FjAUDoaqGAGRmjXac5PPWhjeiNOwI8sY6n&#10;qKtyq0kTIMfMMYNZtvKFdOOe+elT+Y0N6snSNxjjsazi7MIux8xfGjRpoPFlwjwIizH5CRj9a5C0&#10;8OzeYEDJu7YbOa+j/jroL6roIu7eASywtnI4IBrxLwr5Nn4hiGo4jjRtshfnaD617lKq5QVjjrRt&#10;MueFLuKyv47dk2yQ5BOe9dVd3Jib7VLMwVmwEY8Zrhdaube78Tz3WhqHCMfkVs7h2q9qmm65e6bB&#10;qN/MIfmxFATzn6f1rbk5twUuXRnc2WtecBJ5kZHPy4OCa19OvZXKsoj2PxnFZXgywFtpUQuo4pyR&#10;1AzjP9a2HsG0e588J/o05yYz057iuWTWxtFyauzf0yJo5WbcpQjoprSsbhjIxMjZHqc1R0k2+zzk&#10;YAH1qOFXh1MyR3H7otyuOOazaVi7WOoYR3lqVcDb79jWfpNpPaXshZ0aAkYz1FOe6jt4H2DcOwB5&#10;rK0TXsSPhvMRmKnI5rKLujRx2uN+LS28/h6SFY1dnBXH16V5d4T0a6a2axMpKL8yMfvL/s+4r1nx&#10;NZtf228soDD5Vz1rmI1msYzGlriXPDkYAHpXXhLPQwxEveTPO5IYbnV7m1clTD8uexNa2jaOGZJ7&#10;V4GZGxLGGAf646n8K19f0q3l/wCJpbqInYYkA6Fvf61zSMsSeZkB3YIxPUAnse1dLhyyv0Ml7y94&#10;qz2tzD4mlvI4hNG5K7Seox+lWb2C4SCWVFOWHTPf0rvdF8MLb26StI9z5seQso+ZG9Qe9c5rehzB&#10;ZG5VlJAJ5P5Vc6akiIScWzzaHSby6nlumdohEflOTnPbFb1ilw2nteqzFoh+DD3rb0+OT+zyHhj3&#10;ISrSbfvfUdqtqmnJo9zDJdwpK8Z/dMMDp0rCpHaKLjq7nnLaz/ph5bdnI46V0dtK95o5kiJ2Z+Ye&#10;jetc9bafpckjSvfCGVCR5cnc9sEe1aek30NrazxM37rccYHWonRHGpqalrpyx2/nb9x7gDrUcl3a&#10;xXqeegaLGGUjqKxLbxFIbjyBG208Ljkj/GrUem6hq16myBwuQc44x3rB0m3qXKvGKsjTXR49ScRw&#10;QswJyoUdqu3Gny6bbK/ncvghcjjt0r1bT4dB8H+E1vrmW3m1FY9yIrBm6cAivF7u7fVpbq5eTBmk&#10;37Rxtz6Yq4w5Y6jWvTU7/wAEeJ/sumfYdWTzrLO0P1aP/wCtUmt6HZvFJeaaUmj5YMnOAema4rTd&#10;UGnoIdqyFhtwRkmuo0DVrmyulayt3V9hLo4yrr7j+taxlpykzhy6nKLJeWeopPE7oqsC6gc12k12&#10;Xt4pvvbsENjg1Y1MaLrNu0lnDHb6iv37djjJ9V9RVDTrC+fS57aaJo5UI2Ie49RXJiKUk+aJpSqr&#10;4Sjq1mbu3BttoeV9oYdB/wDWrhNc8/SfEEouY3ff91wPlyK9Et7e9tUEU0TrtbIGOKbq+kS6vFIo&#10;jBcDhiOhqoVOVpSG6akrog8MeJP7R8NyWjafCZ7VsfaMDcy9gR/WuT1LxQbfUhItoqSxHG9UwSK6&#10;ODTZPD99DbuvmC+hO/YuNrVtDw5pv2Z5Lq2WVmXnd2+ldUqsVFHO3K+hx+n3l5e3Xnw7jHckEnHT&#10;3r0W1h8nT4kmAY7fvd81yGm3S2v7mO1Cxq23G2uwsG8+Jism5P4cVw1VdnRT21ZzfjWy1rXIP7B0&#10;yGziimGJry4/5Zg/3QOpr508V6TNout3mlTzec9tIYy+Mbsd8V9N/brj+0HsxbMSrf6zoK8n+O1n&#10;C+q2c62hS6k+SSQN98AdxW+Gk0+Uzm1uef6QMKqbvmPvXX6bdTWrq0LbXzzzXO2liAI3GeOvvXWe&#10;Fre3vNaigl5BUsV7da9J6LUiGr0PcPAup3dvp8KzTh5imQUHyqD/ADrqLO6e6k3NiRx6jrXLaLPb&#10;LEEjWP5Vwdo5roPDVza3F8sK5z64rzpXuej0DWIp2LPtJjP8PpXM+J9LaOy+2RKwJHTHU16pfadG&#10;u3ev3hn2xVS88OrqNkqqxVUfnvwfaqjoc8tj5Z8TJfX58qeVvKByUU4H4+tcRr0Js5I4fO2eYu8b&#10;fSvqrXfhN5vnX0cwWGJSx7ljXg/xE8B3xlN/pqtPn/WxqOVx3xXVBI5JTfU5/wAG+ILvTbiKOxkJ&#10;YuMhe/tX178F73WL27aTxFp9zZGC2EkUjDh1r5j+CHg+TUfGdot3al1EgzG4Ixz1r7yutNjTRrqd&#10;FG77KVH0AqajOhTfJdnkHivxBLqWuuWZhChwo7Y7VJZXMbKvOQePWsG7CtK/lt3ORVGPUDb3ATJx&#10;0ryKjk5NmlNpHYPGoGVfb9OlZ2oWisnmbsN1yKhE0jIPmwOualnaRrZiwwAOa5zSVNM4Xxvpt1dw&#10;A2pDt/FjuKw9I09rZSrhxKjfI2OCvp9RXSahqv2eSW3YlX/gPrVmB7SaAxbcO65LHscda6ISShZm&#10;EY2dzIeGaWMDLEjoAasWFpIynzonLAjbjtVm2jWOYbiQUI69K1Ly4WMqygEv6e1ZNpM1jFvU5y4v&#10;ry085nUKh4X1qfQ9ZS/hMbhQ6fKSKr63crc2rLHHkluN1Y2n2V7C7T267U/iIP5UKmpasbTXodg1&#10;xGpCY2joT0FZ1/Y2M05IyHPUr3qpA11LuN1JjYoOM1YiLFkZOSO3rW7ajoYTgzJ1zS/scfnW5OO4&#10;pmi6iyyQ26IFZsgg9/erfiLUbiONoGt2YkdAecVyklzIs6eZEYnQAIRkfnXZRmrGDvFnpVqIbjMc&#10;gGR15rbsZZLUCO3jGccgV5nZ3dzkSQyl8YBwe/vXd6Dqkaxp9rUx7h/rM8Z/pQ5pmsVqXNRvpAN0&#10;8gA9AKp6PeW8l6Cu5iT07EVova2F0MJcI+TnIPANZcltHptyXXCgj1/lU053bSCd46nRtqMJidog&#10;owcHJ54pwuWuoPOiiGwfeI5xXE300kbK6S7GPB96SDxHJpcxWNZCj8SccE+orbkvozmT7nai6VY9&#10;rE7e+B0p1ndwvuTfnPtWHZeIFvpNs1ssKuuQQu386ntpFhZjEMqT0NcVSChKxacky+o2zGVoiecg&#10;g1dQiQBmwuejehqnpjNqEpQcADk1s3v2eOBY1jDcdM4/GtaF0/eLcro1LH7JDarK2JZCOM81SvtQ&#10;mdzuwq+gFUJ76NY1jtm+ZeCvX86SO2uZYN1yrR55IYg1vVTfoNWKF1JJLIWjXvWZdyXkUnyRhgeS&#10;a0rxkgJPmFQPQ1XlvYWx5XzHHPtXDJvY1jHrcisryYnEgIz1Nasc0DRjJZWHqev0rJInmGVXAqpb&#10;mZp/KckqDzxg1VOC3G5WdjoJPL4ZmxirnmxtAqxrxXP3N1JAAhRpYz/FxkVo6DdJcQF+V2tgiulR&#10;TRF9Wi7cWTCzaZmAYjIwa5yPSpZLwzNIWHUhh0+lb+p3W5PLU5GOgrnp9WNrIqMx2+p7GlKSi+Um&#10;KTdzYW4+xxbIyD+tZklx5zlZJMk9PanK3mo0mdx68Vj3MN1JMWHCjkDNYVG+Y3j5jb64+x3m9pDi&#10;kfU2nHmEgjt2NY+oWuotKbo/OgIyuefyqGPVJLg+T5Makdflwa2ptbXMLp3RpXOoJKVGxsZ5zyDW&#10;9aNDd2pjXIAHIIxisiK6tIbDHlEvjqQMZrKj1GRLpZFkCR5O5PWtXMnS9mdXbyKqyK+0gD8657Ut&#10;Tt4rsoSuM9DwQKju9W/eGOJkbcOPpWHfaVd3knmR5G71PWnJNoya1Ottby3a2LwFvUHFZVpJNNqH&#10;mTHKdvXNZEclzpS+VIwHGCGHT6VDFqEn2gTQsCQelT7K2ppaLaZo+KJZEXciEntgVgW6tO+6QEt2&#10;OK27jWmeEI9uGY8HIqq94wgLSRJgg8Baw5G27oFBRldMovKI2GccnoDUsVzMr/ulPHU5qjbCOW4L&#10;RgySDqBziny6ibeTY6Dj1GMCp95uyNU09WzoZNQm+wc7xxggda5jWIftCsxmIFXBdzXXEKfLj7vr&#10;TF06a5kwzEL3BGMVttuY1LNmDo9i73UbPJtQ8GvSvDGm2oQYgUr0JI5NcktnJY3ABjLjPGOc12Oi&#10;XvCxiEqx59qVSo2tBQkjbbR7HkxxKpx1xSQ28Vt1Xp3FaNlGrIDIwJPPHSqeuyRrEyqwz+Vc95W1&#10;NY2Wth0UqEnbUZnxKR1GKy7K8AfaB+dTzTLgv09cCsmtTa3U11eGaPaAVPegowwqjd6Ad6xIr4q2&#10;P51ai1SFmCB/mzyKnl1Hyo04maNSGBBP6UK/ONxP1qHzSY9wcn0BpscgOecGqkktiJblxGOOKkiZ&#10;twH696pqzA43ZqeNucc8daiwkkzTQ7Y/605LjI9agikVk21WuLmK3Qt2A6Uga1NV7yOGEuw6DPHU&#10;1yOuX/8AaUbhY/LCZCkjkmnLqhu5iuMRdPrRr6pDAHRAeB92s2jOcXa/QwNJuJ4bj524HbsavTat&#10;Is4GAw71BbbriMmONh+HU1TvYJFcjGOfxpx0ZuqlopG0dUWUqFQ+/FVtYO5VlQbcDkiodKhbGGYA&#10;8EitKSETxMmM8V0JXegqi0uYPiG6sbDT9O2xJM/liRiGGM1yX9qW9zeS3EluhbOQFHFc+GjmeJZp&#10;WdigVQxJ59q3LXTZn08XUcZZORkABRj3r25Wa0OK9koo1o5WubZrxAq7SRj6U63uI3sROZPLaTKr&#10;u4rmr25uIkMVsdu/BP1qz4e0q/1W4jQsyoisxZjwD2rmjDlJlJRR2ulzn7JHC0ZZYxjcO/rSWNil&#10;7qtysChVMXp2zVbTLue1smsnt5VlDfKxXII707+1LnSE+2JGACwVs9GB4NbQWoldxsKjW+l66tqS&#10;3nHAx2BNZeh2cUN5dX0+fOknYrk8j/61XJJbe+8TWkkv3Q4Zmz1rS1OTS49fZ4hCGbrg5yfpWzaW&#10;lypO7aWxQ08Ppd3Nfxj5wSQD3z71Lba1NdXoW9UqrHcAnGa2RBbSXX+lOVWPoq/zpdTtNOnkEtqD&#10;u7MwHX8KS3FyOV7EcuuTQr80P7kL2GT9KxrvUrgGVY4cMTuDEHkVb08sLoW8y55z17VBqurW/wDa&#10;RtooSwXuO1O/QtN2eoWmo3kVq67VbPG0jp9PStGa5S08i6gVRI8YyT+tVVhNxGm35fmzt7mrj6cf&#10;sgaaQCRGJC9cg9qSXUlX2NizVLeUXkzK25d2eoOaqX2pWu47yzBj3/wrn9RvLny4rOK4JCcDbW14&#10;Y0NJ4fNvpsuOV3nH/wBak0kVzcvu9Sneawba4j8qMbD1UdDRb6hG2/zrPcW5XLYxWrqml2zYWNRw&#10;ckjvTJdJV4yyNtIHAqJNlSTbRntebOSzxqx+6jnitGC9EcS7pZT8uQc8fnUF1oe5UMkmVx0BwTR9&#10;gZbco0gVOgYdqwmnJFpWewzVL+3YBxMC6DIwODVez1Z7+6SGCcxy46Zqhc6Q7SSJvDDOQ2eKr21o&#10;kOqRtbyqsg4bNclSKtZmspNr3Uel+G2ul3R3Uqu3G3HWtQXDRXxZWxGR3PSsfSWk8pHZRuB6+tW7&#10;9WnDeWcHHeuSESoK6NS+t4dTtcsvOPlI6VwHi/wrp93YPBc2qhj0cjofWuv8NtcQRi3uXVs8rg9q&#10;varax31nLG/4HFdNGrKm7DSUtGeHWx1rw9LDavALm1ztWRGzx9K6uHxAsjtp6H/SGTOMY2ipLvTZ&#10;YLwRkh1Df5zT7S2tv7TlkkhVZIwCj+ldFSlGXvI5XBxfum5p2oNtS1nYq+35fc96kg022uwXljVX&#10;65HUVwHj/VmhWK3gYrK7DawB4/Gr/g691STTR9qkzPGQCN3WsuSVNXHVly2izsoY4tOupJGi6/Lk&#10;nqPWty0VLyNGiUq2fyrlb3UhNaQpfDaS3ysPWt3QtSEbRYA2YHNYzVtQTS2JtZmb7NPEkg3gHjNc&#10;fbrqz2skCylJwf3cmO3pXc6pDaOHnOMgbjg9azdKJkZ5F2NGenqKuLio3NakW0rHNaPY69MTJfxj&#10;zIc4dT94f0q94e1T7TcOJlMbqfLII4OO9dbZR4gkXPD889q5KHS3sNRdUjaSGZi6s38DZ5FS+WSZ&#10;naUY3udDJpS3DA3cpkix8qeh7Gs2+ktY3WBmVXHGOgNat9JMukK8Z/0iLGM/xD3rzrxn4gtboB1R&#10;o5lzkDrnvRSpORcFze8yTUtYtNN1wRyiSyCncwU5Vh64p39q6Pqksu5IyxOd4PB+npXnmpXU2oXK&#10;z3MzO33QG9KXS7iddVXT7cKfMGTkcfWumphla99R+3UHfodkNsMzIuCv8JHpQ8JI3IhPvitPwtpD&#10;p+/vdrKOAuOtdKbSB2LQWcYXuM/dqPrCjsZc/NdpHlep+F7fUJPP8gLMOQQOpz39a47xT4FvYZjc&#10;Wtuw3dY1X+VfRESKp5hQbfQdKknshdrmRVZe1Wsa77C5b7nyQjXFpIbW4hcEcYYHIrQ0S6kspGdk&#10;dl6YHr619Jal4I0a8/eTWSSSEYJPUe9c3efC7R4/30JlRgeQXyBVPE05GTconHfDJdSvdYbUZIZY&#10;YVO1W/jHuK9W8LXOrw310t5Gk1tJ0lHUN2NLoml2ul6atvGFQnoCOtdRocNstpvdQHTgj1BrOFdx&#10;kQlNq7epx/inSNRkWT7GVjZuT82d1c/MywaaJL+1f7TBwxQZDjtXoGq3jx3JGxQhOAT2FUILJbu/&#10;dGhZ4mjLAkAhqqOMlz+R2OkmrnnE2pO9xDNHHyWAkG3HFb3iRfD8Og2t7o8hivET99Gp4Y9yDWb4&#10;jjghv2NvA1u0Dcp1DVmy3ENxefZni8pplPyn7rfTtXQq3Or2M5U1CV2VbK6u7+cefny9wGSO1dtH&#10;a22mNBLFkKw+cZycVyAvp7S0OnPHtkU5ikC8n2JNaVr4gjFjMl5DuuCnyuOij39KmLjHUwTu/eOy&#10;tzY3Jhktbj5CSp3HBz9K528u7zSfFbn/AI+YJSUkUp8rp3B/Csrw3dbblpNxI5ZVz0PtW3eat+9i&#10;v7Xy3kjcFkcZyuPT1q5VLqw17yaNqSGHw/Zre2cAZJ4yICATgHt+Fc+L43l6kjxGJsg8dq6/QNXt&#10;ta8PSadMIYZA3nW4yPlbPIz/AErLvLMbpftARJkXIB4L/wCNZ+0b+EuHwmTb6fo2ram0cOXuEfDM&#10;VI2n+taSsZoLmzDskaDCkjpjjNctZ/bLV7nUbQyR3AkMnzDjj29K72ytbi60aLU4497yLuZRwM9z&#10;XVGXQiNuY4LUbS6ggdRJuIXk5rlfDtwtnrO64QyRyZG1uAT616BeR21xDMb9zblc/OoyhH1rO8Re&#10;H/D+nwwX0msW8hmj3QqH5/IUnFM1ndqyMextrn+1JftMxNq7bo4w33D2P1rbu9PuJLmN1uJJLYrk&#10;yFsqvsaZ4EsnvWkt7gM9vK+dw4Ndx4m8Ny6R4eWLR5klgJ3TIeSK5JVYxlysmmnJnIwwxovlI25l&#10;bIbsara3oum6zGXuYQZgMZ296v6fCGBUOjyfe2g81YmspkIugWMbqMjHQ0J295G1jyDxd8PpILc3&#10;WmZm28upHIFed3tpLaTkSR4K9QRX07Nb7UDBiD6VzWt+ENN1eOXdEEuCco4HeuqFW61M/Z9j56nd&#10;pD8q49q6HwjLPZMXj6mm+KNHk0rUZbd42Ro22nP8xVGKdo/usR9KuUbozafU9W8FasqSP9uYl3GN&#10;3f6fSuns57iyZ5bCGKKJ+CAOCP8ACvL9I1yFLBDHGjXEYG4Ho3qc+tdHF4nMhiW3+VQvKt6968+c&#10;HzbG0LJHoemxW/kFvsqxuzbg6962rPVljIDbWI6+9cBb64s2nSLLNsAHA3YJ+lM0HUDKrySTF3UH&#10;vx7cVlKPVm0Ulax6tcva6lbK4XynUclT19K5zXdYvdCwFZngOG3r1Fc7pOs3v24R+efK3Y2gV017&#10;eadMY7W7kiEm3cgJzkelTGn3Nea6Zd0DxMuoSHHyNjPB4J966jTZ2uFaRX+7wy55z/hXncv2JLyN&#10;rRBGmRvx39a6LTrp4Z2aM7d/y7gfvY6cVnUpdUJNrRncQyLLCYSRuIqvKrBlVjn8KwLDWCJCZ1wc&#10;/wAPXFdHEyXcOInwSMq+Kxd4sd77CpKyDBYt7mo3lmif7wZTVeR3XMcincOtQTfaANyguoHAFact&#10;0DZswMWTLAZHNWLgeZCrIQWB59qyNJkM8gWTKntzWuY1fej4A6A1zSVmQlqLqdtHeaa9u6BxIvUd&#10;RXiXjHTbabSbmxWCNpIXKsSgDt6ZPfHrXtkaFYnUOdgU8+lcFeaZcXklzExR5S5MbkdR6Gu/BTd7&#10;Gda1kzyjwJo4s5mntk8yWJSzLt5AHasW41241HxDd3l9M6suRHGeAoHYDtXrmmaVdab/AKXNa+U4&#10;3K6k9iMV5/4v8JxjUlu0k2B1JG37rfX3r1OljmSfLdDdE1+6ESvA+2PJ4bmtPxN48iXQhassskyn&#10;5cKcD15rC03Qb63ji8kb4y3LZ6+tdU+ixagi2U8IBwOCOMexrm5LNG6qy5dDC8MfEiS3mWG6UtE/&#10;BzzgV32ma5plyDNb3xCEbir9jXIT/DQ7ydnl5zg+g+tZ0Wj3OlSvbO26IjGR6d6qvRXLdE060tpI&#10;9Nn1B57RZY2xHnlgeo71ixakLjWo3hYRQ42tgcOR3NFpco+li3gQsI4wOOMmsfUl1Fo1k0+zCuv3&#10;1I61wUJq7UjWc2kesWt1bzy2+ZGXA4UdDT/FF7axQs4ZUKfe45riPBf9s+Qq3mV2cgN3rr9W0+K6&#10;tUedcBhj8etd1NcsrEOSmro5y0SHUWlhuWKWswxuXqp9ax7zwpDazsrkvETuBDffFa1wjWMht0PH&#10;Uc8irFtqBNnJAIkkU/3sZB9q6tXuZNJGpoFwbXQlj2v+4YqrE5wPQ0u2HUI5Wl8ve3ykDgZ9aqSz&#10;JHo4gZfKeQ5K9iar28W1IHtduMgyITn61pfQm2xHrehR6Lol3OkiSSY3sM8H1xXnflrqRL2x3bz9&#10;0jpXr+r28N7p8kchA4wCTwR6GuGGkxabHI0ULLbg5D4yB61lUV3cqOmnQ5CPRLXzJhdK6dkYJ0NV&#10;xpcFxbyWqMBPuxGB/FXbxafqeqadLe29uvljIwxxkDvWPpVutveiV4f36E71A5+orGdTUuEYyWhy&#10;mhaPLFqUa3MMwCvz8vUZ9a9Zu7wWNj5Om20cKNDiSUDLZ+vauMvtUmjvJlS3OGbAYnlfpXYeAbyA&#10;WWo2Gr72E8PmW8mM7WHVTS51LYtU0jz4ySGe4tpZGYE5DHk80lppMtuHKONmcgHjArptOtRBqU15&#10;9ge/sSSGaIhWX8DWPqlx9ucx6WsscYc7fMGD9KylLSxokviHwaGt/EJLWSR5kI3bE3Y+tem6Rpuk&#10;+HrOG98RYLyKNkXVm9sdqpfDO8tND0yV5LXzrlifkbgK2Op9a5u/uLzVNQvP7QVsNIXUg/MlbQSi&#10;jnnJzlqbeqXXhu6d57G1a1O7cFcc49jVPTNc2h4riQukZ/ds5ydvpnvXK6lcT2t8iyTKFK/KexP9&#10;K04rSHVrORIk8q5UYYZ4I/vUVVzwdyovleiO8m1G2jtreZZ1kWXAXBz+dSMkEkjyxssfyjHo3196&#10;87e6+wMljcgEoOW3YGfatO18QIt1bwmYNE5wQvPNedZ3OjmR0rWcLTC4mhBK8DJ6VKbyxZDGM7sY&#10;5rK1jxFYqUhRmYMcEAcimx3+m7lUxuC3PT1qXOxzzTbtEmm0mJi3lt+7PUetXfD9rDaWzQhh5i55&#10;9RTIfK3LHBKu0joT0qzB+5m3M3zY+U4qXNyRrThbcpPeQPdNtjV35XdjmuB+Knh9tQtDfxdYQTuY&#10;8tXoxhtRI8jQjdnqOtY/iuESaTN+8DR7emMEVVJtTTLlH3Twu3t1jswxHzbaveHdlvKZXfE0n8I7&#10;DsK3PCugN4g1p7BZlSNEZmcn0qO48F69p/ieO1nliMDncsynHy59K9yV3GxzQdpHd+C5Le5doRMq&#10;yFRwxwc11Ph2OGHxEg3O7KQGI6DmsKw8E74hNHOxk4w68Gux8BabNYa9tvlD7wBuPc9q45QZ2RqJ&#10;npt7ZrPZRODuKr09asaVbx28bqRyeuanEka26AKBz0ziqd7qCrt6gbsUJaGbbuX57aO4tJIeAHBG&#10;K8U8Z+HL7Qrt7+ztzLASdwAz83v7V63Be8lv4fanA2eoRNG211bsauMrGcoM4r4PaEZ75dQubCKA&#10;uc7QuOf6V7ZNCrWjw7cqyFcevFZHh6xitY/3a8Ng9Olbg65zVxsyKm1j5l1yH7Brd1bmNgPMPWue&#10;1SSFXOc5PSu6+Nml3On+JXvIWBil+YqTXBQsmtKbSaNUb+B8kc+5rmnTV7FUpNxJrDxJDHtgMTM6&#10;44zxiugOpx3Fp82QSOn4VwuoaXdabMm+I43dc5NdXpccU2nh2BUgd+pNcM6SizqjVvocdfwTTa2s&#10;kilU3Z5+v8q6GC1kW4LLGApHGK53xPfvY3oZY5JFB9Ov4VLofjVZ5wjwOm04LEECorppXijOnOGp&#10;u3FrdLvk8t3BI2lRWpFYs8EJlVQxHODWS3iVXDRyM2M5AFXF1Ka42smPKCdfX61yXlLob8yRS8Ra&#10;K0dupiI+Ukgj0qjZF7ewHqeD7Ve1zWNyrErKcDGR/Ws4Xkc48qNMMRyfet03ZXMZVbN2IFgkeYyq&#10;+Qeo7Ctyx0+AWsbpJhhwef0rOtojjy1OSw/Wq1/9ptG8qF2DNzgHvVwd2N25bmldw28k370DcpOC&#10;1Rvokd8dxVABwSaqafkhpbycllHIIxis7W/E62h8u1uGBA6jpW0bt2iZSSSuyTVobfQXaMMrem04&#10;yKp2usJdMIRwmPmHQ1xGpatJPfmWSZ5ic5Ga09EdWQXUzFQD93P3hWzw8rExm3odfHf/AGGUS/8A&#10;LMdAe1UtS8TNeEgvsKe/8qfJPZTxqzEeUR93PNclq8lmX2xbQVc5x1NJRdtNyZXT8jqrDUPtcoLu&#10;JTgdW6Vq219p9velrtGkjXlV68+9cVp00MG1Y2B3Y69RXV2rW7Wm2ONXkb+I1vQU2/eCUVbzHar4&#10;na/uB5caQQxfdKLtJ+prorAXU1pDcw3KtGy5OeuK4KSKPzGE3UscgGtyxuvJgW3ikOZyABnoa6OR&#10;SeqM4uy1Org1u0s0WOFmMmfmOeDVg38eoOFvr5reJvu+WO/ua8zvYri2upNwYEN8wzWrZagptxHN&#10;ljjgZ6VM9HsJLmR6Is1nZy77cE7fuuv+FatveXU0f7xkwV4wOCK4rRb2OSKNhnAOCp611FlcqyjH&#10;AxXHXqyT3NqcEijqkDSSYJJTP5VDawxwgs+OOhrUv9gx61X2xSJsCrmufn5jWMbMZb3ySS+WuQc4&#10;+tXbiHzIht2BvoOaowwLF85XB9xU7X9svDt0FDvYpq61Km5WBVotvBBFUoZ5rK82xyfum5wag1rU&#10;Jhcb7aN36DPY0olL2yzzLh1ycAVthZu5jI021CGFTIxLMSAMDrWb4hhe7UXDYjz1wOtUriYl/MOV&#10;jByM9qnkvo5rbYX4Ip4j47lU0pRNDTrvFshUqMjHB60M8iuWAwO3NUNFSNwyfwhuD2Fak32e3U7/&#10;AJ1PQE85rT2fMuYtzsY+t300Vq+4LjnOBXDyX6mffG5WUnBGO1dbq91buGjuEKJ7nqK43U2tWuGX&#10;ToGx0I6is1D3tDnk3e9zdh1m3Nssfl4cdTTJRHNmaL5uORjOK59TIqqcAsv8Pf6V0Oi3KZ3qPLcj&#10;7r9vaur2YaSZUttPle6SZo2IVuSOwrq0kt4YweOFwOap3Gou06fuUVcYZgMGm3i2ckTMkwOFzgDr&#10;Wkdib2TOc8TyefJiME88kd6h0qEW8ZaReG+7k1LeTRLIOOSeKdEJbjhBwo5qajsOmupHfajbn52T&#10;bjqQOtUhfJqVwlpBNGFz1x0rrrXwL/aFkGkm2kgnGaqab8Mfst6rrOygc431m6sSkpc1mtDqfCnh&#10;jTbWBZmPnSlRuxxUereHbOe8ZvLXbkfWta2068sIkVZtygdDWXe31xDIW2yZJPOOlcrd3dM3qcmi&#10;sNTQLGKMqq49aqappkNvEHiBJPLYNaVreStEZLmPHpj+dZV9qlp9oKGaNRju2KzUJydhOEGVI7fe&#10;ozgZ6Zq/Dp91EvnAIUxww9KVPLvEBhkjxjoCKIpp4XEEcgZM/MvvWnsprcylTRatPOlwqlk57Umo&#10;abespwXfr1q3pt+kJBdQDnGO+a6K0l85DIGVV9zUSbWxUaTtuecWavE5SQMGHU7cZqwJVIJOcdq6&#10;u8/sqeVl+QOxxkdzTZfDsJj3Iw5HTtUOaLi5WOKkk86cRxqMetWFgMQVlHNWLnT0guiqr+lTY+Xn&#10;nFPmXQFqhtvcyg7GAx696tq7Mcrgj1FZNzNICTGf/r1PaXzCMrKFyfT+dO2gJXNm3niLYY4I60sl&#10;7Cswj34rAl1COKQ8jPo3SoI7+Ge42sRn+RpcjGt7HWvq1na/K0oPFYuoXf8AaTtHb/KzcZDda5PX&#10;55/tf+jyMVbGcGum8HiN7fzJFAbp15FT7N2uJL2lxLTSb2FwyscZ+ldDFZNcQBJm3HvmnG5jjGNy&#10;4qqdSeOfKnIzzin7OTWiFZbGtp+nwWo+VF+nasrxBp379ZUU+X3AFalveCZV2nnvmrhaN1CyYI6V&#10;jZ3KlTuchtWOMt8q4HY06yuFbcynA7V0eo6ZbTwlYyFBH51z97otxZwBocsoHUd/at6bsyZNpanz&#10;vZagkl4FjAiG8EDk8Z5612On2t3/AG5HCb1ooNgkVc4B46EdK5Y6HeadpMGqx4mjmO4din+NdfLE&#10;/irQbaayiyYV2ybD8+ffFe3F3PObblrsy1Z6Rb39hJfz3myRZSFQY5X6VveF5beykBi+c7hkn0+l&#10;ef8Ah+G7sdSEd8soixhQW4Fd3Z/ZLJopmZQzthWP9K5aifNqU4p9NTU8Q3P2oT3ViNhhwOP6VgXe&#10;n3txo5tSxlErFlPXk10FtpxS2kaZHMTksQp6muK1vxVLZXB0uNfKxn51fJGfSuilO62NVeS5uhu6&#10;ToV41kZn5kh+Q885xxVL+yGbU4WeQK27rnoa2fD2pWdxodw0F6Bd+WGlBGMEcfjVZ9txZC8WUl0+&#10;+F6g+tXpa5lGKlE1NTXyZmYSDCp0JqHTWlu4jDDJhiNw5x9aXw79lcTtetwVIy3PH+NUobiOyuNl&#10;qQYY3JBYYyDQtVoV9m6JmJ0zdcOC+M/OTn61z/8AaVxf6o5tbZcsc5YZH5V2GoTwzW0bR2gMMoJ6&#10;96520uI7edjIixqpOGC9qUbxTbHJvl90l0y61AX32KRQHcHazdM1tWU1xPG1vcTrDcx/wYzuqiv2&#10;W4nW5jPmFec+9Sao8t7IklqwhuMBSRxkY/WiNm9BWd73NDwfZySzatd36gQrhUfbjFXLizaSzijt&#10;5mILcc9Pwq74bstRk0m4W4ud0AA3RlfvY6mp/DFrZ/vJTKQF+7nnHvQtdSY7N9yS92RQQiKPZMIw&#10;HI53EDrWTFeZjkWRgJc/f3Uy81Gf+0mM8LeRv2k44+tc/rSQvrTPaOYkcA1TSNkklbsdPZ3CXB8s&#10;yb29c1bnhikg8t2GPY1yEUk8GNozxg1reHbhri4CSvgngA+tZsnmstSxeLFb25SNip7g9/eubSw3&#10;3jXCMdwOcZ6Vua2JLi6+zQ439yOh+lYd1ZalptxmRXbP8q4650acvKjstIuJLa1TzSfLOM57Vuws&#10;rFFVg8bqcn+771w39uxC1gjuF2kfeyKZb+Ibhb0C3uAIegUdCK41c1XuRubUd/cQakkN2+51YkbR&#10;jjtXXadqMb7YptqK3A5rEOn2eqGC73lZwMA98e9asWnwpCEEx65yR3pzlEx525XQzWtHf5p4lJBO&#10;TWMIowf30fOMHtXWW948UQRm3ketSXWmafqsWWTY/qvanTrtaSCUrs8v8V6AuqQ4TK+X8yFexrE0&#10;TVP7PuPJvY3jkU4JI616nd6DJZrvhleRBnII5rnL/TftMyv9mV1+6Tjoe1dkZRqqxM481mzktU8U&#10;28uq29vCUMa/eJ9KrX3j+0sYrqz8wiVWDRkdx6Vp33hWx+2M8kASTk/jWFr/AINsZIHmjz5wUnIX&#10;r7VSoRegNSbO4sPGlheWUA84s00fK55B/wAK3NAcxRKqsDG5+9n1r52024m02882b90Y/wCHPP0r&#10;1bwN4phur6KyjkEkcg3sh6qfauXEUHBabE87Wkuh63EFjG1mHTpXO+ILm60+X7R5Ze36gir80iTY&#10;ZZRk4AHerNzEWtPImRXSQYKtzXPBpM23jY5rxB4oWKG38mNj56ZIA/nXnWu2v2hzOFKknP513/im&#10;3LpEkdsq+UNoZR0FcjqQlEZVcHaM4Ir0qCVroUk7WMe00xJoZQPv7cjPrWz4a8Nqtwtw5HnDknH3&#10;aw5bySF0cfiAeDXSeHtcDzhWUB9vIrOvKWyOeUU9GdVY7YopI2bJU96ktbgxyna2QeMVz91rEWxz&#10;EN7DvXPxeJ5ftoQQthu4PT0rkcNDSyij0tXXepY/UetTJuO7YSqHse1cxp+qyzlWZcZFadnquSwM&#10;LCRe3Y1DiUmjoLKTcwVmJGeM1PeqjIqYyT6VjQ38WVHltk9eelSaneTRRq1tgntupW1GkjK1CS6s&#10;9Y8q4Aktj9xl/h+tbuj3kSsylTzjg+lZGnah9suvKvLbbuP39vT61s29raxtgkA9jmqbbOeUZSl7&#10;oeIYYprfO3OePaqkUk0NuuzG0nGB6YreS1hvbYpvyF6Y61zOtyXmkRsWUSwE7VIHK/X/ABrXDwTf&#10;vGyukmzP1BNJmhl+0bftPdCOWrlPs6NdG32ACNhsyvOfUVJrN251a2u7lRFu4MhbCr9amHibT2lF&#10;ubVY7j7qyKhkz75r06MVazMqsrmZq3hvVZb/AM9CJo3AwR/Cfena7pV1puiQvcQkyMMOQuAR711G&#10;iaj5eqCK3tZpvMb94+CAh/HqPatbx74s0eG3/srUNKO4rtMoGVz61XsIuVzKCvN6nlHh8IkLi537&#10;c/umzgr65qxpqrJLOQ5ZM4VuhFP0+S3a9iikMbW/mDLr93BNSa7ay6VOzWrK0THMZ7YNZVqPMvdL&#10;j7ugxIfs86+XI20v6niujS6efW4ft11KykbFc9MYqjpNvY3qQ3Mt5FFngjeCVPrW/rmnw2yWkm6N&#10;1gPUD76kcEGs6dCS1Fe97FTUI4Z7lrezwzj8mrY8T6lbaXoem6daxTi9SPdcxfwlf4TWZNPb27Ry&#10;Rptc4OFFSa7NJqt1BfXCjzo4xGMDkj3rapPkVyktbnO6tp+tX8nyN5agbmXOAR7etcZrGl3OnXUh&#10;iVmGN0bMM89xXqmy4jjkRZdgRdylx0Ht7Vh6/o19c2aanpstubuFtwUHmRP4hjvWfvPU13iTfD7W&#10;I3htlulW2uCQrDoGrtfFmsDTVMMrYWePGTXAW2tRfY0uLrQ3hng6jbgE+xra8bMdVksLq6SSJxEM&#10;LnjPpXMqDnO7QUZOPqecQa99k1u7K+b5JchSo5NeieAdYXXdK8iWQM4zsY8HjPGKyGtNPnHlyRwi&#10;Tvxyf8av6Jpun292JZVMDZyssJwoPuK61FWsS+dO/Q17u1kDEeWwAOMkVTcPA27YCw6ccVs6i99D&#10;HGJpPOthxHKpypB96gRFlRgy9RxS5WtzXmTeh5N458M3+omS5KqcksPXOK88jsrXTWMmonAH8AHJ&#10;P07V9FXtm72zcbRjrXhXxAsbgalNJKBtLHBWumm7qxlOKepk6bbrqWoKLMBVc7Qp4xmutvPBV9pe&#10;jf2tNPtVc4O3HPoKo/B/Q5NW1uVU4EQDHPcdTXovi2zubmNVa5leAHaU3ZUADisJzUZamdNc7Z4t&#10;Je3SyFpmOT0GeKvaLqb4O+R1Ibgg1Y1axsWu5bWOUtJH6rj8KvaN4eS6sy6FhIhGc9MetW4xkhu9&#10;7ItaVrslrfLOWUgYDt6j1rr7i503xFayz2MwS7iTIwf4vU1534lsjpEiLK4xIMrt6mrPhzUoVl2W&#10;kbJKV+ct0Nc8qVtUbRm1pI9F8M6PqF0vmG+K7BuZM55rovDurLKbm3vIfs7xMFR8nkY71yvhrXJL&#10;Fn2SLLNIQrqe4PcCuyhS3km2yqhjm+bI4wa5qilfUuD7FsC2aQSJJ0OTzxXZaJeQyWwbHGOOOhri&#10;rzRyqgW14oYDhX5/l/OtTQrq4skS3uo07DcrbgfpWVWPNG5cW09jqr6FWjNwrZIHr1qhaXPnQuqk&#10;sUPzA8VctG84OGPGOB1qmpQJKwIyOoHWsKTvoW11RGskob92ADngg1tLM0cO+Rty45Y8Vj2O2RwV&#10;5GccVT8fag0OiS2ds2JpRt+lOUHKVkJs6CzuJPsdyXYMuDt57elefwa1JJqjxwkhUY8jqOabo15q&#10;8dnDayyiQYwD0OKbZeDdWjvZLpJgqSuSd/OM1tSh7Ju7MJ3kkaWv6w11AlngNMwLYU8tS6Pptld2&#10;EkeoQuHHr91v8DVa98P31kBcyRJJt6Sp94ZqLTNYkjkeC885TnAcr930zXaqsWtxpO+plRW39kXd&#10;7Cka3mlXGSu05eAkenXOfStDTItQ1K2WSKMy3MS4zjAYDp9Kzr6HzLh2il/ediMDPvWt4a168srS&#10;e3siq3H3iuMh6rmvsNK2hYhvNSe3lg1GJLeSLBQA53VzQtpL66mNwcAcn2FbOpPdXdsb1pIY5GOP&#10;LRuR+FYM9zcCfJJClhvB71E5yUROC0JNLikW6kRXUJjAFJezXllcLKpYx7sMRWLcXd1DqWYkcHrk&#10;9D/jXQadPJeWrfaOScgqeeK5F8WxppJWRpHxKy2yoNpbb1x0pY/GT3EEMUkcqtCwO49DjvXOvYzb&#10;nZV+nOcj2pl5DcQQl2h4IxmulStJE30Oj1m/iupYZ4biKRf76dMf/rpdJkt/tEk0kyCXblDn5WPo&#10;fQ1zB065/siPUomUBjgxg8/UCrGnWu/T5priRYfJ+YM3G/1A967OZp3Zztp6G9cahJcKxYqSD90H&#10;mr9sWstTW3uiY/MQSAHvkViQxveEtHt3KBtk9T6VM+pXOp6oLO6xHJaRDZIVwXHue9Wp3JbNy+ju&#10;JL2PypCYcjKZ5OasX0gtdP8AsaKZWccKRx+NS2NoZbWNhM6SL/GvWpbWIrqPnXf7xMYDYzg+4qXJ&#10;FxWtznfE2vXVnp1tYWpiUr8xjQYI+prn7a487dcz7UuH+6duMD3xXYa1pdjN518GWUpkHjr7Csa7&#10;0q1t0Vre4Eyyx7iNv3T6VzVYpu9zSCd9jCmjuvM/0iFCD8wCj9atWi6hb3dverIxjgO4wkY3A8H6&#10;8VNb3QhC2l8d0PRJAMlPr7Vp3kEItA0LgkjjbzmsW+XZnQrSWphXupaho2on7LH59tN88eDw61Gj&#10;XWpv9ts/KW6DHfa7MKf8+tdPpsdve6JJbSR/voDuAI6L3qTRbKzdRPJGpYHaxK8gVo3Fasw12MiK&#10;4vooDLJFhsYKnjH+P1pNIhvbjzUjRpZGbliOFHau9LWkgMbQo3HBIzxVaCMRTnyQqhu61hPEdkLk&#10;dzznxH4S1K6hkhkiJOM8cYPtWN4V/t7wvM02qWk91aAEHPUL7H19q91gmZQFkw3Y7hU13bWd1bmG&#10;SNTG3b0qfrb6oFRd7pnzb4p1q6kvfNt0JgboZFwyg9j71j6fq8yaujGQxrkYGMgmvfPGPgKy1TTn&#10;WzixLj7vTNeH+JPCt9o2qpHcxMsfXcO2K0jVhMiXPB+8dxpdqbu3S4Lh9y854IPqKmvluNMPmyoz&#10;DaDkEdPWsTw9JcC1hkhlJSDI/H3ravbuPVbAecrKyZ7da5nG7OvkW6NvwtqENzD9oCFix64yK27v&#10;UXXYrspC9B6Vy3hnUITF5cabNvDADjNaN0okmDLk/wB0CpcbMu94nVSTQXdsNpAcDjiuc8UIslhJ&#10;8y4UZPqKt6PdusQWRVLjIweuKpeLpI00iaRVClvl5NXQT50jOb908Rh8VPo/imSHeUy5UFeAwPvX&#10;Yaf4om1rxDb2yktnC5bnb6nNcvrXgfUPEDyNo1lLczp85WNSTXQ/Czw1eH7Y2pWU9peLCYU84Fdp&#10;IwSBXvTg0cVOotjSPxnt9P1VtJsbCe8gt2KNImPmYHHHrXtvwh1q58V+deXGky2SouY2mYFmPtXB&#10;+A/hFpFs6XM6iV8hsHhR7kdzXt3hzSbXT0SK2JU9F2isHE6I1F2NrxDbjyImgU5CgkL61jwaa0xU&#10;yySgOd3TpXaxWsE1kVwWZRyT1yKp+Su4YHNZNDTuzNsNMhjDbs4PGDVSKyhs5mjj4y2Rz3NdAYmA&#10;+Xg1Qks5HuEZhkg9elJIbZtaTu8kZ6jArUUVVs7fYoY8H2q2K2pxMJu7PJ/jlbmeWFVUf6rLEdQM&#10;15Xo0Nna3ys8pIJ6gZz+Ve1fGT7MunRyyR5kVTtb0rwPRdb8/X1tfkAyd6AenfFY1pKN2OgtTs75&#10;NPvoHhZVYEcbhjFZ0diLWNzEMKB2OasGeORSCoRcdxxVS6QRRSNbTjaoyyrXnzftEdnJZ3OT1a5Z&#10;bmRWhGSMBzzmsCPTHMzTSkKpIxjjNaeq3CJK0sb+ZkdD/DWHLqNxLKke4BScY9aycpJWRjZSepOb&#10;Vlug6E4B49Kivbi8t7nbA0nPEgB4rbeS6jt4kW1VlRs5Pv1Gant7A34MzFVjU/Mq8lamDtuPka9T&#10;A0+aVrpPtKjaOSx710dxNp91d4sRHAgQZPYnv71VutKhiilbzcMFOB6VzunXyR3MjtmQr8uR/hWl&#10;0x2fVHUwSiIRsduWyODV1soUuGh3tj64rA+zSX432pOR2rf8PWWo267ZHOc9z1HvTtHqhJPY5bxV&#10;PeXUgSK1eBOmSetc3f6U3lBZ3kiJ4UqM/nXqOt6e0jnew2E9W61h32htN98lo8djzXRSmoGMoSd7&#10;nnv9iSWsqywsZ944YjpSX1je2YWZ3xGecV2Q0qVrhI41dAOACeKm8SeHZ0tEDsJFZenoa1lXTZmq&#10;bUTzubVZGcIQOO4qtLGyuZmYg4yMtnNbtl4dm81t1uWUcAnj8as3ugmSaMENscYUAdDWsVHoLm01&#10;MLRvOmLOoJw2B9a6awvrq3g6YwcHNTXujjSNPRI1ZWx/F3aotMjkmtG8xQGJ475FbWtoioyV9y9p&#10;slteTMZMhucHNX47Z3nieFcpEd2fftWdYWAsceYN5kOPStu5vPstiqwIDzhvWqj2Fe6uLdQPe7mk&#10;++3U1n+T5LmIqp5yD3p5v7pCMx8kcbRVu2026mCzvDKWfkD1qJR1uSpFnSWSFsvXU6VctO3kxRsx&#10;HoKboXh8Kgkvm8rgEADJNdRBeafawCOzRQy8Ngc/WvNrJX946YXaMfVIrqCFWkUrzxmshNRMUudo&#10;4PBArrLuaO7UBxkfWuX1O1xuCQsT6iuZSitjdKSJk1IzL8yj3prr5rEJgH0rC23UMjeYrgdiBxiq&#10;p1a4W6G1TgHHPcVad1oDs9zqYoQiMrbSeuDWVq+oR2+BswxOBion1B2VWyQf5VPNpf8AaGmPeSS8&#10;IeCTjmt6KbehjVdtEUb+5SeMbo9nHUnqKxJLra5iQ4PQEd6s6wq+T9njkLNjA5rJtrIxxDLkMTz9&#10;ampKcpmSdnodRosksUIkySSPmHbNJdXMkkx3q6n3NXtFEEVuGuXAAUceprP1i8nkldkVY4+3HOK7&#10;oyioE1G7osajHokek+ZJdia6YcKBytcv5UewlY/Lx0b1qG8ZRNkNnJ7dKkjaGS3MLMdx5HNcU8RK&#10;/ulRir3M+WcLcOzLu96km1G3iQ7k2n36VsWelmeMEAN+PNRan4NaeF5PMYkDp2rqp1lbUmpzQRgQ&#10;+JGa5SNVEmOpY8Gte/vpGgzbkLkZ45yKpQ+GUUbQrA54BHNdBoXhx/lhlQhQflZv5VtFpgk2rHnb&#10;zXU1980hHzYx0GfpXc6NNBAI1nynq2K7Ox8F6XHcmeRUlPHXoferWo+FNNuUzGCpHbtXLVrpuxtR&#10;hOMSx4f1C0ngWKKZS3GDmtmexkjQTKQwzncK4/TNEbTZBhspniursJh5A5JA9aysmbt8yuNWRip3&#10;jOPWsi/uYYZS20EMcZ9Kt6pdeWxCjP061ymt3cbEyHdux6VnyakSl1NW7njmt8rtA+teT+P1WCdn&#10;jOWJzgenvXRz6hfNGVjyo7ViX1nLdXIMwOe5z1rqoUtbmFf3rNGf4cuLjYjBnQHuDXU22otaSKzf&#10;OSAOvX3qKWK3t7FVSJdwXkgc1h2m37XvkLBCec1vVfu2K52pcp3B1a0liEhyhPXIqmPFTHNtDJKq&#10;A7SQOg9vWqsj2Rtdsa/NgDOc4qOC3tfI8tQM54OOa4Ipmkua513hqS0lbzZJC7tyCa7S2aNlwvK4&#10;6V5dpqtEf3TYwa6vTLyfyhnOP5mqdO5cZq1rGnrVsrKWQBSOlZlrYrMNrtjtWpA0kiAOePeqE0xg&#10;mPYZ/WsVSsylZGTqWivEx+c47EelYV35ltkjLAdeOa7i6ZpoMqMnHPPWuVv4fMmKtwD271qlYycb&#10;OyOfu547iMoxwxHam6Laubjgkcj3rZt/DN1JIHS3JBOQcZrodN8LSxhWMYDg5JpOrFaCSd9jEntr&#10;NlIdMSAfjWJNr39jExeSxU969Kl0yAqEmjBfoCe1c54i8IPfnase5McbRTp1op2Iqe0WsTi7nxU7&#10;qHiYhm5wwNXdF8RxXDeW7ncDzzWh/wAK/SC2KbXIx3HesJ/B15b3LNCCB1yD/SvQjVpmSm4y1R2u&#10;makWkWNZFIz+Qq9fa0kV2kG7aT78GuIs01LTcRyQu3vjNb2macsy/aJ1PmEdDXJVhBPmOmFTmWh0&#10;sl07RboZecZxT4NVVl8ibhiB+PvXF313cWUxQSEr/dNP0qaW4lDM+0epNYOF1dFKXMzxP7RdXEyx&#10;vI3lAbQuSQo+ldh8PtQuPDtxMX+S3lHzNiuZ05/LkEM6gk94xg/nW9DeCGB4YLEzBXzJucgn0Br0&#10;ZOzPLmuY7C7RtShZ4YNzMwMWRjIrnI4b6+8S22nskiGNwxGCM47Vb8P+ItQh16yjubVVRSNiNnbt&#10;9z3r0VJtJs9ak1u7jWWQfLEifdAraykOU3OMo9SfxAuoWejuqgJ5kW6P5ehxya8LFhLcavE94wO9&#10;8sS3avZdd1pdW1h3lkuXEsOyNVHyxnoOO1cLrGhxqqRysBKjBgQMZ5rVRShY1slS5IvYmg0mGyBv&#10;YZGO8YK4+UD61PpIdZCUBwx+dexrf1CK1fR7X5XjDIARjvWZpMMQlVjMcQAqwPGR/jWKTJivcTQa&#10;lLHboYZIygB4+tRQW32i3ZQ3XGD3qHxdqcFxq0KW8bsJRgseikU10urO1jYSf6w/IAe1a7FSVmka&#10;lkrWenvaZLtnK57e1VbiGCcEZYnODx3HUUR3yx7DLlpCuOasW2ZYAyqR5Mm1+P4T0NZykrWJ+FDJ&#10;bP7L5KwsWQnnHXp+lRT3clpfrC6qHY5BPTFb02nyxhL5QfL45xx7VzXjJ5vPgvIYgiYOQBxkd6mE&#10;Hui0k4s7WK4vX082McjKHkWQ7epX0rYkt7az2NC427QX54J9K4bS9Qup44rhlO8xEDaTzj096kXU&#10;557V1XqrH7xyarVIiDWlzeutUimDwrAGBOCDXO+LI9lrFNb5RgB0PP1rX8N2M1xcG4kyEAypwetZ&#10;XiBvL1QwEE5bgGpVR9jaMrpy6FDw3fu8htrrJOPlPStmzhMdw7KcAHg+1ZEtjKl4ZIolHy9On5Gr&#10;mnOzIx3t5ucbX7/SsJVJLZEW6G3bTiO5Eo2l+xNdRaww6rai3uCAW+6TXn72s9zMrxFjsIPHbBru&#10;dKuDJbQloijpjp0NclSTZWsZaGJ4o8JJaykzYkjPGFHT3z61wuq2WoWN7A9kyugb5kIwSK92vZIL&#10;6HyJgCGXg+hryTxXdRaZqzW6qZNpDK3atKcFKOp1yXNC503hnUIxLC00ZQYAIzwD3rrrlVaJvKf5&#10;sZGD1rx6DxVC06R7CWPUYrsdG1qOSRFYlSRjazdK4qsLM56dk7HWafHIbf8AfE5I4NTQSSWjF8n6&#10;etVbOdghG7cO30ps10vmheRj1qImygjVF/uCtHyCPmDd6ralYrdWzPb5STrtHGfpVAzSKu5MFQee&#10;2K0rObeqsrbXHWqTlHVA9GchqP2iSaOK5TDKdu89dtZV3BtleMMWU9K77xFZfaLYXEaZdeua4a7g&#10;vPtRG3Ct0bsD6V6NCrzoUlbU818baAP39wVIXOTjuK2PAdppdjaxahG6+arhlkBGVbuPxFdXc6eb&#10;uxlt7xQxI6rXA6v4U1SyY/2bG0ok/hDYrerD2sbXMKkFK0j15Lq1vjut51UlgQQf4vStlp2ewZNx&#10;eSMceoNfPHhq/wBWsZ/sd800Zik6Nkd+ma9e0TW4PJaWWfaxTDKWxk46815dSi4OzHSm5StYqa/r&#10;9xpdnLNKGlGehNeT6v42mvb8Q2qrH5hwSAelP+IHjN5biewhYsu4hjjoa4/RGikuzJIvQEgjnmvT&#10;ow5KZeIqci5Ys9M07RtQmRQ08TpINyNnO361qR6W1ndJgseD84PJrP8ABephlS3lbJHPHaust5o7&#10;24CAEEHGMYArinJ31OanqtWQWVl3XLEnkHvV680y1ZEZIQrjrgVPaSJBeiKRSGBwa2UdTKynG4cc&#10;1m5amtktzM0+NYQFkiIwODWkrwIokjjB45J7mqkyuzFNuDu5NWIoEj+Vm4J71LuNdjWsHt7iPzFi&#10;XI6+tXbyygmt93Qj8qzNMCxM6qB83StpGiaJU/DFSnZjijJtrby2LKFKng57VBr1vfQos1sokjx8&#10;y55Fb5jwjCNQCBkCmWjNNwylWHUGuiLW9h2sUNKvZIIo2bI3KMhuDVr7XaXzPa3MYdTzyP5VYvFt&#10;biHy5ACQcDHUVjaeWg1U2zZOzk59O2Kl6vQbVomZ8QNN0n7NGsVo6LHH99Ocn1rhfDvhi41jVNpl&#10;EKK2VkJ24HrmvVLrUBcwztDCm5CVdZF3Lx/nrVC21qxh06WeeyRdoxIFiHA9BivRoTi1y9Tnrxcr&#10;JDtD8IzeS8S3EMyIcl1clzj3qXxd4fs761WORCZihKt1BxxisCLx/axwNaaPHNFI+QQ4wB71c0u+&#10;hm0iVZbiVrjPy5YjYT3rpTSIhFR9Th77w9rNkr2628MqjJVlGDj3qewZdVtVsr+38p4hiS4DZVV9&#10;x1z9K7e6lEVtF9tUOrn7+7DN+HpWTqtrpsJS6gnEJLKG+XK4z0pcqWqKadrmLbaHHHcqunXEbsnz&#10;RyyKQG/TrW34XkistTaG5h824cFdsh3RN9B1B96t6vaLbJAVhjuIpVB8+OQgL7fWqltb2Mk4FzA7&#10;zD5kcMcj0rKU7MFGLRqahZQNFmG0JZTuyM5A+lYE/nRyruikSNjkMOn511Ns3mXVu6TyM4UqSPX0&#10;NMvrOFJLlb5mWNlyuzu3f8alTjMtX2KX2aO900ssgkdARtByBXL3NnNCsiMzxMMlG7Cr1hcPp8kg&#10;hX92ehJ56+nQ1p3fim1ubSW11DT1Rtn+sVcq/wBDST1L2Rz1lcMLZYriNJ8Y3E8Fh3rX+IU2l6zb&#10;6dBpcstm8UA3On3kf0PrVOBI54FzGvswPaqF1NHBOYkQ4Xg564qovlY+XqcXqkPim1l81Ps13EDy&#10;6cPj3FdFoPiCBljtboOj4wfM4zWsmm2mqO8MjvEzpldr7c+1Ub2wn0iyNvqCre2XRZHi/eR+xI61&#10;Vosh3ud14I1K28yWzuB9osJByuc7Ce4zWnbabpl1ey29vevaqozG8qfL9Ca8b06O60O/ju9PuvtF&#10;izc7H/eRA9yp7V6BZG8tEj1COYzWs4KyAtnDf0ql2M1c39b0G6hjXy3jc4yCjZU+9eX/ABF0DUBL&#10;Fcrp5lVTiZIiAzZ+td2uuOsSxzAov3CwP5H+lFxdMzGJ3M0MnDbhlloTSNOh40dOv9OvFv8ARluL&#10;MMux9pw2D1U12nh/UkbShZ3Ni6lB8u4ZP/6q27q0kUYuIwVGcEjqPWkjt45FIxhgODWFSCk9RwXK&#10;7o4e+8N2rRXF8ykSMxZGH8qseCtMleeRBMghbnJGM11ltpyt5ttMQYZBtUNwFPrWLb6LcaN5rmVj&#10;tzsRzxipnK0dBtK6djz7xjayatq9xDbr8toSoJHf0rG0HTZ3uPtCqwRDtJA716HrmjrHp0l8bqNZ&#10;Jhu2Ic4+vvVL4V3dtbrd2V9IjQFyyl+cGr9p+7uTKMm9eomkeH7syJPapvaQb0cHv3BrrdIW9vLz&#10;FzGYWjGZMdh0p1vrdpDcDT4bdVfcSjj7px2rX0vUY5rr98sarL8jrnFcdST3ZrGFuosVvdW1yblr&#10;vzbfHzIy9B6g1BpmtwT6mYYUeXY27BGAMepropm061jaO5YmAjHHpXOPDpluzy6bMqrn5ipzXPpL&#10;c3aa2O/0OQtIGU5SThv9n2qC8gkXU3woEY5zXnlr41/s26FrDIsnP3j0IouvHFzJdbc/KRy3ufSl&#10;Ci4yHLl5dz0+zmtraVo3ZWWQZGFqhrNnb30nmKskZHZxkVyej+JLee6jikYru4DEcA+9a99rD2gZ&#10;JNpjx949PzraEbO5m2makNnCiRzqFLRnk1rR3jNCvpXK6XqZe5a3WN1jkAOSOhx61tWysn7tup5F&#10;Z1EmxpaaG3b3SvEUdRyMYxxVbUNOs9QjPmRokgGFcKP1ptsoSPc3FJ9oCv3PNZ2Zfqcd4h0lbNv3&#10;kW4Lko6jmuI1S5hjbz1aWCdBwwfr7EV7bqVpHeWTDAORkA+tfN/xVjuNJlf7QWjYvgqOePWuvDTU&#10;vdImrK5q6Z4klvGkklZZFiOG5wfy/rVmXX7a7h8nyZlCk4KkEY9TXi0GozR3e5HZcnBweGHvXa6B&#10;qEkkHmArxjjuK3nS5b32MVV6Hb3N1ZRWKGQuxfkZH3apz6vHaWzckl/unPFYGr3UzRAv83TAFZGr&#10;XVxPAsEOTHjBJ6j6VjGCZTlY6ObXRLa/6LI6uMAruyB9DTE8QXO5YpZm2EY2k8Gue8O2b27j7RzE&#10;W+b/ABrX1fTUtZAY237hnkdK6FSVzJTe5t+H9RaCKdmnKrvztJ6itqaWHWI1s0Yx7/m4GeRXDwtE&#10;lsZJ8AIOD3FaGha9HNbiZV2OuVVVPJrVppGbZ1eg3FxbyHTnO47wM5zmurneOJYWJXcoKg45I964&#10;jTLhYCk0iiI5BAbqea6uBptUPmokaiP5SM9uoNTbUFsbdjfQ/ZBGo2YJBPfFPec25M1uwdm4ZGOQ&#10;azYEity6zMPmjPI6BqoWkMiSpJLIdrMc/N1NZuTRsnoa7M628qbQqSHJz0P0p8Wlx6tYJNE3llBt&#10;weMVO15ZrGv2vaIEHb1qxpupW9x+8s4mEecBSMZFc6d5F81lYwZ9AkjgYSSIZAOnrVHTobl7n7KE&#10;P7sdT6V1Oq6hF9oKxoAV4Zepqzo9r9pBmkVYk45280q3uiu5OyOZuZ/sJLW/zuRhx0BHepvD8yG3&#10;McysAQSsg5/A/wCNb11oFuySTQuJCxJwfT0qjJ5Wm6Jcw/Z181lwh9D61PtFNWBxkmRpeQrc+QZT&#10;x0P/ANeq9lcO19JKsmM8Bc/eGeKzluZBOrvDG/GDgck0WLD7YzyL5QzkBulYSS3GrnXrdRvEokOD&#10;j5jVq3JCgjcV7VhWN4vnmNk+XGVz3rdguEaHb8q5/WoaN13LcM207WZue1UfFeh2niDSjbSbEuAC&#10;Y2xyT6VP90hmyB2IqxGiPLvXnuTmps1qhPVangM9tc+Htc+wsjSRE4NX7e6t7e/2OoEMgxzwVPrX&#10;d/Evw2015DrVnAzOoy+wZOR6ivMPEf76eP5CCcqxII/CuiDUiVaKZcuLmewvt0QxHvBJ9q6jTNds&#10;7v8AeAbT06YrjtPMwtv3wMmzhQfTHStmzjhwjRJhn+bFEhxbTOujCeaHXlyOtUfE0kjab5UqgFmG&#10;eOOKg+03LSxrvC7eNy8E1r65ZtdWJ3AiQDnnvTw7UaibJqXsdb8F5tG0vSLq7kuokcKSSB1PpXC6&#10;l4mgv/iOIpNohC4UnjknvWX4P1ZfDOoMb9kuLEtveJjjOD2z3rkfE2uWviT4iXV5o9qul2/y+Ume&#10;OOpz6mvbdRPqcvJqmfS2jyjaAGyvG3HTFd3oix/ZVm3DdnGDzj3rxX4fy6n5MaXDBkyDuDD5hXp2&#10;m6xIEMOlw/a7ljtLfwp/iajmRTR0OoaxHp062Xmbp5V3FFGSFqVZhhWyfXmue1pv7HSKa4tJ7q+u&#10;AS7hSSD7+lVR4jZkTzbSaJsjJKEce9ZNalReh3EBMhUdc1oQQIgVmAJrA0XU4LmPfAkhCDLHGABW&#10;hpmowzXflGTLN0wOKaQpM2l6UGlFIa2Mzy744xyTae6xqXIQDbnAP/168F8MaC1rqzX7xyRzKSpV&#10;mzlT/SvfvjATJDJCshik4KsPUV5PpjzSuLy9VVbG1mTocdzXm4idrm9GF2mXNRDRRKyJ8pXmsO+1&#10;NtNiZwobjoRxXSalcKdOaKNN+3JyO4rg9SaViYyhIPA3dBXDR97c6qjaZynm3lxqcl1HBlPMBKH7&#10;pHpVnUrCNpUlih2ZO7b7+laeoKbO3ASNR/fI4/8A11iy34R0ZpGznjmuz3baGSiktTtbWP8A0JUm&#10;UbiPWq/n/ZhKIysZ6Yz1pmnT3U1iskcZkXbndjrXN6xqSzTmBl8ts4PbNcDjzPQ1nJRRtSTR3FnL&#10;+8/euuPpWFpGkYvzJKAoJ6dqkWSytYMtO5mI+QIM4+vpTrRtUvI/Mjt8qODtPX61pGLRk2na52Wj&#10;xWllt8sgAHnJrpMxTQFocZPf0rzu1t9V3JJIh8s/KSPauo0vUI49se7ApOLvdlxaZbubHzDvmkfn&#10;oopkcL2hUKnmIe7DOK01nicDcARxzSXG8oDCF2+9awdwlBoptFEi+b5IBz0HNJ/ZouHjmuGDgcqg&#10;7VbgfK5l/lVqOOOQ7VkwfTHSm0hqJT1LTdLkgWR4hGQf4eo+tYsFrp1vq0M8kaOkbfdJxkVf1K4e&#10;K4WOQ5Q8E9qp3UNnLwrAt1601zR1TIlGL6D/ABIuh6vI0fnpbAYKpMm0H/gXSq9h4TAhF9DGNmCF&#10;K4KmszV7N1h2QHIwDgjOaq2OrXViy2jzyJGRgoW2ge9d9GvzaM5JU0psj1e0lNyVCldnQmqenQ/a&#10;bkQzP39OK0728iU7tzP6EEHNczcatJb3mY49kmeDWHtnGroUoWWp38OmoskbMisidT0rqLe+sRa4&#10;h2F04POa8qg1zXGsjGbVdrtw6t19qLKa++0keXtLEbgrVvOsnoVCNnoj0C7uppXPlkgY7VHaSMk4&#10;LE5bgms2K6dbRT9lkBUfMQ+c1NaapZSyKsLP5nUh16fjXI6Sa3Nk7SNm9iulj3Q9DzVAvqzH5oci&#10;r66qqxDcDuHXjr6VZtdQaUAPEVX1rm5TW2ujMQ3UpOydVAzyKiksbS4YbQVJ6H3rdvLeGUHcBz7V&#10;WgWG2jI8sMcdcUcqewrdzmrqzeJwu04rSv2MPh6GGP5R1Yjoc1bkEP8ArHyT6Y6Vh67fN5AhjkwA&#10;cKCM/hXRRk1ocdSno9TLSxkkQmMEnP3qdZ2DeczXHzKvAI9a0NKYOFiRW8xjjaRyK3brTfJst21T&#10;xlsN3q01FtsjkaWhy8ssnOxx5f8AWsm5lku7gQ3M7JH/AAlemPf1FaVzBIdyRlVUk4z1rKvLG7Xj&#10;cp7nFZtqT0YQv1Q+40yJHTEiSIeSV71afTYxD5vX+6cgYqvpsUz5hdt3HfjFadtplwrFmkZx0Vc8&#10;Vp7LTQ0aSF0oMiKIwSxOMiuh+0Ko8uUFvUgVBp+mvFEZGba/90dBUzoq5ZuT3JptK3mTOTIbq3s5&#10;G80KwbpxxWlYWkn2baX3BedpNc1qupQ2q7ZHVWB7HnFXND8U28h2bwyH+VJSlbQqik2b/nSQE4/W&#10;mR6thxuAzVe/ukZR5Hzq3P1rDu5nWU4Ugn+dZWVzqjJo7Fry2ljywU0yK5t9pxGCK5mGWXygdwB9&#10;KsR38cQxJIAT/OhQNGzbu4Irh/MUbT6Z4rLvtGs7pyZXIb/ZNUr7UIo+khJJ5G6rFlqlsyo2M5qn&#10;FkpJ7oin8PLGu5m3jPHvXMa3atayboULDv8AWu/lnhlgD7yB1rmPEMsSg4IbPYdvrW1FPqYV7LYw&#10;V/e258yIAsDkVk30KxchCPStCbUrWGPLSBG7buhrLv8AUrWVdrtx/s85repYws3qRw6kio24gEdA&#10;aSPVmNyNi5GeBmsufTZLli1onuCa1ND8OX7ESsuD2J7VgopminLZo6zTJnaIKIWZ/b1rT0+7ullW&#10;J4ynfkYyKo6etzp7CJ1Xryc9a6FGyiySgAe9J07alc3VGorSLEJD0xmuW1u9b7SIo87i3OOcVpX2&#10;qLHaPtbha4qDU2XUWa4QKrNn1xURi+Yc5XaVzr7WVza4lYpxjJpLb7OJBI2xvcmud1HVhdQmIHYR&#10;/EvpWPYapFa3JhkZyvbk80p0ZvUcai5rHpS6lIsTNG3HUc96g0vxFN9pYTghM44/nWbpZ+1RAxsC&#10;pwavxaNDJEx3bZDyax5IWszR86lc6MNFfr5kLgn1HpUkO5AE3c5rj9Ou7uzuvJRl27sEmukhumdg&#10;24MO+KfsLEqcXqi/LKET5lzn9ariSCR8soHoMCpnlV4CoGT1rO8uVpcqAoPrUOCHfXU0o7K1mXDR&#10;IfwzTW0yBR8iDHpjqKppdNbShXyB61tQsssYYYbiocXYairaHl/xC0e5VvtVspwOo9BXLaVqxjlW&#10;KQkOOoIxXteoW63EDRtHndXm2p+G4Y9RaZo2jAbgYrpw8k/dkctp056bM8S+03FrqxeSNXcHaEA7&#10;ZroW1iJNWSGwgkJkKht4xj1q7rPha/8AD2peZqzFkVvmOMsffFQaQg1vxA1xpdg6RRFSS3LD/wCv&#10;XpcifxHLVbim3obfjR5/7VjuFt0hVQu0L6EZq1Z39ravF9vuXkjkAGzBOM1H44kEl5JHI+PKQd+Q&#10;a4a6u2a2K7iSpGCT6VUk1axty3Sb7Hrmg+JdE0nVJZJQTuhaMbzhce470z7T/bVxNdOiJHEu5Cn8&#10;Qz0rz/wTp13rSSSyx7ohkMW6D8a7nRYLk6VJ5LhZbf7it/GoqozZzqetktCPWPEjrCkEkKrEmAqh&#10;cc+9YMpa+WW6WQI0QJODx7Vr+MLQXDrKqndIilT0BOOcViQ6PeW2m3cnmEHIJUHIYA9KcnZHRJ6K&#10;2wXtvcxLHcA5IUALt707R9Sa/Q20zbnibK46Ct7X4wsdnNHCpLxK2AeCRWNAtot61xCp+c5bAwc1&#10;zuTZXJ7qkaEkKTTJKCV2gD8a6PS4IxBIxZT9oCjHptrP0aya8USGPKOed3GK1LnQrtmhbS8gqeR1&#10;qvZua0Zi5p3Og1yb7H4XRNnySJsBJ4P/ANeuU8XWyDwraK2HZ34fqenSrd9q12t5Dpet2vkWf3ck&#10;dG9ayvEBuU1O1sljJsIwSkhOSR2rpj7qsy4vbyMfw5NqK6nYRLMyxwOGYL0YZ6Guw+JEkMF5FJpt&#10;osSuOZlXhm71gaaLaLVSm4HcMYJwBiur1fVrOSyht0RJH3DG3nknGKwVRc7RnCNpsyh4rvNN8LfY&#10;0P8ApTHMcuPuD0FcfHd3jaomoXs0szZyxfmuy8aaXbyXtrbWy4kVAWXvk1ydzMvmtaSxEBODngki&#10;lJNLRmyj7vL0OoGrafqSrEJGXaDyOMCtfQLS3s9DubiVxOZGwA3JHpiuDsTbwbtp+bGea1bW6Elt&#10;5Me4A85DGov3Eo3audVoNun2ttshw443EcH39q3Y7hLaB/M27VbqOhrxXxC+paU32iCWRDjqW6j8&#10;a6LwB4l1DUvC3mXjrKY5CuNvOPUisK8Otim+SST6nqV5PE+nC4jYqPUGvPvE0Ba4+0iITHHI7kVr&#10;jUrW40Zlt2dPmwybcbTXIaxr62135bPuGcHsazpOyaOranc1PDnh7T59RS98vZkZCY710T6ZHHJL&#10;ceWGGeMVi6VqkF1bbrM4ZRnb3FdD5kz2CSZ5wNy+9csnJs54KO/cu2E+EjPJHbParepCOTbOuFOO&#10;eKraVB5pXcvHX61svahoXUIBnkkVndJlwkkzD0q6Jmkjcgrnj6VajkaKdtrHHamTWwtpFcE4zyMd&#10;amKwibcu4bhwCa10Zfc2rC8WW2MbqVbv7iqN7pcDsZkX8Kp3ty1jbiZcHngetTwagTaC5bCnIzHU&#10;RbUvdG1dWZzl7Y39vM8wAKCqqyK6kS/Ie3Gea7dvLurd8ckjtXEatC1vO0TA8HNd1Gq5aMz5Wlcw&#10;PEGkG8XzMKZD0dvX3rzz4j6hPbhLNgIXHB2HrxXqF1f+WFF1AGjU8beua4bxx4fGpyi7jfKFSevI&#10;PpXUoRb94cXo+55DdM7OWLHnkknrT9MuZIpCo6Gta/0a6hjbfCQFGay7KMK4Y9jWzStZHJK9j0fw&#10;2ssDRSq4DOoIB966lbq7t2Ez9z94VyXg9RNaL8+fLPAJ5xXXSLLJCkSLgv1JFeXU+IzpiaheX91J&#10;5m1kKj72eortvCRa4sEmZvMcDHPY1maFY/6KjXQWTAClSOvvW1p/kW1iwtYlVlcgqvFYSl2NkpSa&#10;kzQl0++aYT8bMDK+1NvLWcRhwCV78dKn0+7lwRwfY9DV2C82sxlQbT3zUqUuqNFG+pl2dz5NzhQx&#10;GOfatazkVn871PQ0OlnMPliVWYdQMZFZqym1uWglJx/KtdGirWOoDb2R/UZ61XiufLu5A8eBjO73&#10;qKCTdbqx5XHP0rF13UXhTZCygnvnpQn0Ls2rnQpLGxLBe/Oao6ohhk+1whNr8PnrWL4V1Rr6OaC4&#10;cSbP4xwOK6X7LFNaCMglD0pNWZMWpHFatqn9mq7sA+8H7p7VmzXcUWnPdXFyUtp1JzHyM+hrrtZ8&#10;MxX1lJGqkPjivH/ES6vo8kmiy+WbJskbznBrfDNc25Mm1r0Lc1tJZxJqSwssEjnY3UCp5vEtws1v&#10;d2tvE6uBE4I5DdN1Z0+qar4d0NIxqi3Om7h5lmRuVcjjDUunalZ3z5htNiykMwQY8s+3tXoMwe2p&#10;39zY3FzooulmaV1+ZlU5I9qpaDHbX0iJdTq8Z5ILdfasjXdavtPNrLBlkVgJUBwSnf6mt/VbLT9U&#10;0yz1TRDhJHUTbRgxk9cjtTe1hNr4XudxZWdrJY+TEyGADHl9ce9Yt2sVvck+SCqfdZeoHvWjoFjN&#10;YwMv2gsGGeuecVxXiu41bTdYDOxEFydqHsW9CPSuNxcnoa00uW7R1mgzxTyymONUIPJB4b3+tafk&#10;m8UWz/NIMsMV53o9xdaVfi4wjxTN+8VHxhvYV3Hh/VrK81OA2byrcxZ3pIMN71k4OnIpTuZGpWMU&#10;cksVxCFcdGHFYtla+dI8e8IcnbuHB+tdz4sjtbqxW+WZYJsnepYDd9Aa4uGaO4n8qSTygRgMla0p&#10;uaLlZGppOk2N9oU88ztHPuwyq3C46Gsm80uzWAt9oSRwDg5+Y/41NpwuLPUWsWmM1rcoVOTyDisS&#10;90u4tfMzO0ADbTuPy5roS0M1NIqDbLfR25mAdj+7y2CDXZ2mlapBp/mXrrLbsPme4UEY75Jrmtam&#10;0nR7KOPVHS71aMiSER52qOvzH19hXm3iPxpq19feUbqXyGOBCGOzHstOwXW7PQ9ftraF0uNH8lUZ&#10;j5ix8rj/AAqHT0u20ma1uGkNuzZQK33T1rF0G5mjMatGxR8BgecfSu0g+x28ASZZA8n8Kgk478d6&#10;IS94UpLdHPaXcXUbh7aJrgxciKRuD6jNda0iyW8dzYA4YfvIZV5jb0J7VHoGnT294wgulWRW3x74&#10;gGIP8JB61Jqt9f2l3uazUE8OyptDDuSK0lHQiDvrc2LKzudQsTHs2ygYVgu7B9xWBqIvNEuJJJbO&#10;S7wQFjjOD9a1tN8RQ6bFHvZ2RyNqomST9ewqzrt1YzWi3SxSnz2xwd+369/xrGTSWprTuc3ba1Df&#10;yskdvLaEcMk4+YH6f1q3dWcd3pc0dwuNgyuR976Vm+JbJfsCXlm8YuYsHcfvY9CO/wBal8P6y96F&#10;tNUkUIB1UDj6jrivOq1rbG0Hbc8uuzIdQe1jEg+cgA1R8R6Hd6fEsokK7+cqe9dz8R7fTYNTgmWV&#10;YWB3bh8o+tY99fR69p4s0vI/N6RsCMtj+Va0qt0mEqbu7mR4R1pottreWZuXzw4YhlrsNO0fUr3W&#10;Y5nuGhtW+bZjkCqOjaDFdWYVfJiu1T5mU8sRzxWz4Rk1C0nEl2xniDYDspBU/Sick3eJlyvlszq/&#10;EGgyHS1t4JtwZflZjWLonhc6ZYXME9wrySqxT5sYJrtGnS9sDCJYySMqyngn0rl1kvLp2t5ISGRi&#10;PnPb1FYNyRq0nZnlfifSbzTGtZNshEhZST1yDWt4cs5LiDFyjq/G0sMD/wCvXoF5Hp7xrBqiZRSC&#10;CBnaa0xb2Munm1hjGwLw+MH6g1s6l0rIy5ZORQ0XwzZrbCWSYLJIuEwe9WdL0+SCwngvMTJv4Oeo&#10;9amikt1treFJNwQDgnnNJMs7SSsrDYRn61KTZorISyELR7I5AJEOcE84rWb7c80TqwCDHJ5ridNv&#10;4P7b81I28xTh4yK7uO4SUA/cUjpnpWM9xwd9DSWF9gZnyO1C+WM7hWd5nkxbY5NyH+E54+lTxzLP&#10;b98r/KoVzU0LeQhsZOCelYPjfwrp3iC3Md5bLIWBG4D5lNaMTy+YV6gVP9pKMqtyT70leLuh6Wsz&#10;5P8AH/g2fw3qUlsiu8anKsV5xWDY6tLApi8sjHQjjH1r6/8AEmg6f4gs2juI4yxGAWXkV4J8R/hz&#10;LoUxurSFpLY/ewM7a9CliY1FyyOWpRcPeWxwx1yaYj7QpxjqDXReH7R7+ya42lSvJ5z1rmjpV4jC&#10;ZrKYwnJ3bDjNdb4e1mLT7QRSRxkycADIJp1El8JkpqT1Zo2NqFUeYu0qfmU9h610B0aa400zLG+Y&#10;1+U+orAtbfUL69WS2LEycAAcL+Fet21rDpPw9ls7vD6i0RkXnDKvrj610UU+pMpJuyPGtYto1sJL&#10;bO648zOwDORV3wHodvb2E/iC8beYCcW4HUdiT6VmSXW3VJLh2dperZ6EVveHoxe2l5cWUDLHPHtk&#10;jbojeo9qHUs2JJO1xmi3Vzr2slifKidhhSMYFejWFs8dtNaSkwycgMO4rz3whY6hp+stJNHtRMfL&#10;1/Wu+v7i5v5BNbqFSIqpKnt3NRGd5XsCuk2y1a2kMWlTpdSMUUE+Ye3pWTLLHFpzW6vIWJ3I3X8a&#10;6jxBfada6ItmYRJ56jJJ5Nc5avC1sAYz5OPvHrj0qpdNCorzKVze3c95bWtyifZyOGCdT2zWtbX1&#10;xZyfYY/lcDchAqvBNBIoFr+8YZ6jPNZ9pDft4gEjAh92MH+EVPKk7lI0JtUTTrSSS6YC6P3C3LE+&#10;9VtJ8V3RJ8wFtw/h9Kn13RJZi7XLiXcMEDt9K5PwlZPZ689wZFk09GIKhv4s4Oa5qtFfEzaNRxsk&#10;eu6BdF7XczFgw/Kpro2Z8yOePejDBxSxmzg09JrbEgfnI6VlardRyShUUg8Z+tc02nsbq9tTM1bR&#10;bW3ukubCXy4inIc8g1z/ANqS8vBFHNv2cOi9vxrpJ7qOcLFEMsMhs85FVH0y33CWCMxt0JUcmlKH&#10;MrmUo66D5rsR2KW9srK6gfM3tWhpd20qpvADJyQf6VdsvDsMsUbeeIxwWz1/GtEeH/Ny9kY3x97F&#10;RzJaMpKQ+3ut0WPvLjjPFWIJDBIq7WK1lNZ3EEm1sgg9RUVxqgt5fLkl2Eeveiy6F8x1K3CEEY4x&#10;yD6VgeKvCGn+ILRlh2Wlz1WRU4J96dZXqzxq5YKD0ya37eRXRPlx64NTqthSimeS654S1PS/JLQr&#10;cHIVinTHqawL17iC9LWaNG0TD5GHIB617zerDNEUkRXXuDXP3uj6VeLIixBJfUcHNNTfUXIzhtJD&#10;3jLIy7VHLA1durhJJJEeRgV4OOpqbUNBuIGi+z7cK3QDnFZGuW1wjM7K0W7GRkdacGnI0laxzus2&#10;keoCS3HynJ2c9K4ufw/qsN2Fjj3nPy4PNdtMRDJuHUd/SpEuIXw0yEMpBDL617NNrl2OGUWndHY/&#10;Crwbc7bWfxDfTiN2BW1RycgetfRWkPpel6Yl4kccEKNsG7jBr5l03xLNayxSx3E7eWMbRxkelM8R&#10;+Mda1meP7Rc+XbIf3VuhwoPqfU072RVr7s+p7vxVoEaYkuon4ycc1gzeLvDM118vluT2IHNfMK6t&#10;dNJ/rihz1J4x6Vqafdm4njWP7yjg9hWfOy+SB9JS+KNOEP2W22KrcEdK1fDVv5ky3ARlVTxnvXn/&#10;AID0nc0Ut4vmEYIB5x9a9dsNv2ddqBBjGB2rSMrmcopbFkUNSikNbGZ5p8VPIO92weO/rXlmjxhv&#10;MjZWwCcjOa9L+Jsnl3LrwQc9BkH2xXm1pcRrOzLhA3b0PpXg4tvmZ20I7M07mzhNv+7bBC965KWE&#10;XEixlhlWI+ldhYSec0sJTOR8ufWuVlhMGqu6L5jLJgk+lYU6iSN5rYx/Evhu8uIhtmYR9lA6msC0&#10;8OXQ+a4gcKuVJNenvJd3LqrwgYGQe5qjrOrlYTbG3X5FxuHXmrVabVrGUoRve5lyalYaNpaL5gDF&#10;fu4rzDVri2vtSWNW/etIApHWtbxWzXg/dsQ3b1rL0jw3eHxHZ3MwKxbw31q6UOX3mzGvNyajY17P&#10;w1eR6mpmlUqwB6ferrbG1SzQquQx61d8QWbeTEY2O/GRgdKbZ+Y0Gdodscr3qlPmLjHluE67kBjc&#10;hu4zwaqR/ZomaSfC4H61ZAmhKyGH5emBVtbGwvo9sysmCOhwa0dkikV7C4DMTErspPQnpW7bRtNG&#10;BypPTnpVG1htbU7Ey4A4zWpb3BU/dCjrWd9dC79yA6PNIfMW6O8dATx9MVYhhmTAJG8elRXF3Isu&#10;6Nf1qH7XcF1ZlA9RVc1w0G6nZxuHMrMXPIPpXJ6za31uVkijbGeCK6iW/laUxui/KOueaYtx5rmJ&#10;tqxgZy3Squ0ZSp31Rz+lXEzoq3bcgdcVQ8R7pG+4OOhHpWvrUKurSQNjr04APpWHbw6i025ZAFGc&#10;l8FT+FUpa3FJXVmc9Pc/ZmA2sM+gprR2+oL5xlx2Ix901NrXyblmxu69Kq6e1qtuSWxnoAaqO5Fm&#10;9DYstohEJcEAYGTV6EpAS7zIjr0OeK5bS9F1DUdTaf7UywqOPmxW02jiOIC4uHfH92iqrMum79Db&#10;tL77Q7wvIRxz83UVs6MllAQqsnLdWPOa5uxtbXy0K7gB3PXitKUW8aq9v261i30NttTsZY4yu6MK&#10;eOe+afayBkKhdpX9a53Sda2DbJk8elXm1iOOVZAoKnGSPX3qUmVpujUZk37ScnFRzmCM5ZZCewHe&#10;o7i9jeESwwq8n06VjX+szxoygLu6EFauKe5DL93Zzah+6ivYLYerk5ArJ8nR7OY2l1dLdSZzvzyK&#10;y5vEMTl1kmEa8jcTjBrljqEt9fyxRuW2gkP03VvD3naxhKyPTdTk0HSbIyWVwJ7h1++Og+lci+v3&#10;0z7A5VWOOG7VzzCQN+9ZsE9DyKuGA+RvR8HHFOdm7MzUXe5uCaO4/wBcuxhxxUF0ksJDQyCUejdq&#10;5y0vbn7SIZZCRn6mupLGO3aXyuFHfvWMoe9oU2nG6HaVC8+9jsDY5xxircM8luwVkyucD1ridR1a&#10;6Wf/AEWVos9MdDW1pt7/AKKJLqbLn+ddF3GJCfMdvb3+Y0j8rLMOD6VBqHmNBIzccZGK46TxFLCW&#10;MYA44JqC88VM9sVkkI45Oayjd7ikkzH8SSRT3rASAluxpdOePTwpkcFMcDdXKeItRs3nMkcpZ8kd&#10;6i0oz6m6xTSsifw56V1Ri2tBUE16nqdpr9rdQJGhIZTgnNbkE0cyqirukPeuT06003TbOMw25kuC&#10;MOzNkbu+K3NNmlVA+33xWU6Ki7nYpOWhufY22jrnHTPFYOsabes+5YnIz19K6O1uWaMM2N3b0qC5&#10;lnYfPwPpUt9EglC/U5G5tLpIgWBIzz7VPYLM22PBJPXFbElwmWUEFSO4rHutRazfdtHXjinZ2Emk&#10;9zoLeRbO0JuG6A5yeKz4bB9TMk0bNtPTPRfaufuNYm1S4SGOL5M85NekeGGiSxWMxgEj071a92Nw&#10;SVSXoeW+JPBuovOXKt5Z7gVz0+lmxUI2enIJ6Gvedaw9qcKTjp7V5nrGj6hdXZCqrIxPBHb2NKFS&#10;+5zzg4PQyPCdx5d4sbbnXB+UjNd4b6Nf3KOqKRjOMfka5qy0ZLEs3zJJ6Mev0NPNvNNu+bABzmoq&#10;q2qN1PRJo2dtvbyeZnL5G07uK03uxcWOW4OMcdK5LFwCFZwwHrV+C5WMeWT8p6mtYNy0M52s7EN1&#10;Nc4bcu1Mk1myyxSfxgHGCKh8S+ILGwhcyyjHtzj8KwrTWLO+hM0bEg9DjBrZrl2RjD3nY6/TFsQB&#10;CzMHbjc45xVm38L6fNcmY/MSeTu5z7V56NQ8m5LeaxyeMnpXU+HNbYKu+YuAehPSpquTRtTjCT21&#10;Oz02G3sJxHuYDouelaF1fRx5RXyfrWVBcW90N38Q7ntUUtxbeaybwCOASOtcDjdm021GxegkV7s7&#10;CpbrnFX55haxib7g9q5qWV7eYNCy9a0byaK90/ynmwcZYg9KcYTMk/dbW5tWWqwSQ7g49+etaVjf&#10;Qy9AAK81S/t7BhF5qyAHGRXQ6Nq1sYg0TKQ3qelOdJ7m1NqSO0uYYLgc7Scdajtpltz5R6Z9ao2d&#10;7uAyuc9CKbdM7kvt2+nesVFrRik0nc6JWG0MCCKx9ajiu0K5Abrn3qCG+MdozSOQAOSaw4NXMkzA&#10;/Og6etNNg7S0POm1C/8AFWV1B3eWZt29hg9a6Xw3oa+HNRjNmpKXNuyuccYHTj+tR6NYqsccqRhA&#10;B0xyK2bG6aPVLP7VucBWWTjselelSZ5sk5ay1PJvHmqx/b53i35BKvkY/SuU0kXF6XYg7VGcAdRX&#10;a/E/R1XxHJqSOJLSZiyq3VfWq2n2srzQSWliJE+6xQ4wO1dVZ7cprWeth2gazJpdm8Sh9mMce/rW&#10;i3iKUWsccIZNw/eSEgflTLuzFndOtxbbNihyvqPSqM8araBnjVBJhkB7VyuWpKp6WPUbH+z/ABR4&#10;Cjt4XVprYnc+7kH2NcfBFJarJp80jAl8AqedtV/C+rjRBJ5LFopx88Y7nHpUtjcSajrS+YixKX7n&#10;3pud42Zm2407PdFvVorqC5jt1lXy0AZB6isi4SSDxBArKwhdxuC/3T6112tfZZNUtdp37AynI6kj&#10;is7WJYvtEUgjUSRDlj39Kz5tDZaqz7HY6HDZ2msw2kEb7JB8pY5BJ7VrmbXtMu2htrFDYp9+RP8A&#10;WP75NcXo1xeX+qx3kZI8ohlbpg+oq9qPxA16zv7iwmtkuSRiNehbjrW1GbS94xstbbF7WL601h5L&#10;S5tSmU5aU5Jrm1stQgeM2gZoYchGk+YY9K1vG+pW0OjafdRK32yWMG4CLnYT0+lUINQmt7FTt3A4&#10;JOePetZ1Fbc1+JLzJZdJXVLMy28hW7BzyOM+mBVDQNL1NfFMTXysI1Xkk8ZFXdJ1T7DqaTNIPs0z&#10;DIC5/Gt3WtWhMy/ZgSSvWsJ1FbQcafO+VmT4inkTUPt4jO9ZNr59KwPEatqOpGeKJVWVATjrnvmu&#10;mv0gmtEkZ/3rD5/THrWELS4j1DaOYiPlPTFYutZeZ1TSSKVra7ISZcrInR/7w+lVbee4huGwGCZ4&#10;NdbcaTcRxLIYHYH0XNIumLgwurZb0HQ1Lre7dmfLGyKWn6lZaxZvpeoxRsRna+35s46UzRPDsmjN&#10;MYJdgfnA6HjrWtpfg7zrrzI96yryoHetHUtL1OCWHdGxVRtcD09amOIT0Jjab97oZOirNM09sOS7&#10;BgMYAx/Wuc8X+E9Su9Rj2wvjPDDuCe9dtp0rWtwyRxgEE5JHNXmvpnkxGxznP0rleJcZ6ItytFxb&#10;MDw/4T/s+JWaVo5SMlT611UVq4gT5stjmh5N6cjJHOaswxrIobaSw7D1rLm5ncyUFFWGvJJZFY+G&#10;J6kHFT2N5cLIfMJ2H3qP7K18HO77vQnggimpbTWqnzvmB75zSlCwO/Q31t4Lq3+cDOcisTX9PukY&#10;TRDEa9auWLIqDyZOBz16VfN5mM78Y/iz0xWcZtM0i7o4+41qxkT7HNMN57Hgmp572F7YPHuKqMEA&#10;VY1DwvpuqXBvIfknA6DpWdpNhJb6hJa3I2x9u+fpXTeL1iXztGhpN47N+4cYJ5UnNL4usJm2XEaA&#10;jHzYFaGnaVbxSmaI1NqCmWZo2ZtqrnHrRCpadyoap3PPzEGfypkBB656isy+tvs7bBkoOfYCui1C&#10;e1VHMn3xkLgc1nmKG60yWYTqJE4MbfxA+lekp6GXI0zjtUhtpLeaM26tlTkr1NeR6jH9kuyjLjk8&#10;e1e7WVqkJJcB1PGCe1ef/Erw2FvBc2zqVbrjGa6qTvoJxcoszfCl/HHCw3ENngD6V3FjrkZt0iZd&#10;u0ccV5RpUj2d5suVIKnBDDpXU296rMrYCxt0YHJzXHWpanLB2Z6JFrMn2bCSBSfu571p+HL9fnM8&#10;mCxyQTXHeGlZ7SRZMSIp4zWtp8ZF1I3lhFXBXn1rlcVaxrdtXPR3AnthJD8+Oy1Dp8k0nmoY2OGq&#10;hpepIyLCmdx4xVtJpYbuMrH8hOCR2qEzVvTQ1oPMDeUVOfX2qvqUbm4QkjHTcKued5eY3jPmfe9B&#10;7VC+64hHykMDTK6EzRyQ2Tyws0gxz9Pasi50x76BZFR3j784YfhWrZSFW2lj2G09KNQV4/8AVFk3&#10;YwQeKSEtrFS1sU02MeRDsXOTgZ/Ot+zn3Wq5K8DgDtWLplzeqxS68tlPHSrV3C8ds00HUds0NBC3&#10;Q0rW5kVstkgd65X4o6HBe6fJfRx/vEXJAFblhdmWFAyYYirzr5yFHVXXHIYcVjzuM7lKVj5h03U5&#10;5NV+x31qfszNtZTx/k1091po0uySaymHzvkZ6qPSu98TaDpt7qPmQW4tWgHJK8Sn1z2rAuNLdlaO&#10;E7lzggmvYjK6TRio6u4yHT0vIYfPm8wDlWY4wa2NO8VR6bdw6TZ6eJHkxHNI4wpHsP61wGtW2sWL&#10;bPn2seGRuCPSpLXUrzUNJmijJGo2Y8xZgvIAH3a0V9iJRS9T1+LVoYNX+xy3RtyBuQOPvj0FJ4wv&#10;rLVNK2mAFs8bh933rzew16TxFp8F7c/8fduAso74A61t2erQwRwyeaZYp28vY6ggH2pxtESqFZvD&#10;8aPb6kt1K2BhstxjPap4W+y667x3LIxxJHIcAqe/Nal9azTwm1mtJltnXKyQkDaPX61i+JPsmm2t&#10;tHIu+5T5Ubr58Z759QeKVSmpom2uh0T6pplxoUqatLiZctv2liB24H9Kyzb2xtlltiJoXXh4yePf&#10;HWqtjb3mrIscOmyEADHHOfStLw3Y3EGr/Y7+3FuhbCzI2eT/AHhWGHo8lynUdhumwzSXqRxqQByu&#10;fWt+XTrnVll0+TajoNwEg+97D3qe4sbax1TbdWcs0kXLNasNyr2bbnmrGv6RdwX8F9a388huIxJH&#10;CxOCo/rXWoiTtLQ8w8S+GNRju9y28hJ+UgqTXNaN4W1SPVnhntfMVW3ISvavcnWTU7RVvZZFlzhG&#10;Dc/Q+tch4mk1K2tprW3jfzEycMMsRQkmXJcxZ8OWFs10sNxaLE6f6zJyOK37jUtBsb6MXNxawzEg&#10;IrEcfWvM/DV9dTX4WdXS6H3SznA9zVzxF4dttRJurxpBcZBOO2OmKy5lB2CMXNaI9K1qbTtUmjaM&#10;p9rCjy3jOAPTpVfVJVFooeJirL8zEfdPvXC+H7W80+S3aGVplibJJPNdR4h8QQXFnKnkuLhTtmym&#10;Fx6//XrSNS5Ki09dDMg0+a4S4hijLKSXt5EbuO2DWVfNJbxQ3EskiNFJljyMn0IqfTIJpruCSzvQ&#10;sauDw+QPwq34s0zUYb1zC4mtJT86sOQfUfjWdWKaKhLcoz3EetQMu3Y/3kwuGH/1qxoLa6tpTM7A&#10;pnaJVP3T6H0rYeSFIlVf3UyHGOhB9K0fDtjb3Md1PfTLDGylSGH3m7ZFeZKPM7M6FLZdTwvxzJf3&#10;uozJcXMpRGyqu2VIrmxqc9sY/J270Pf0r0Xx1pkNvLtjAMRyvrj8e4rzW/szbzMdwKfw16VOnHls&#10;YzvfU7Hwj42u7XVo2lTEMg2s3dD2Nemz3U2oW8b/AGxAzfeC8bh9O9eBWl4sMiFVJCnn3rq7DxBL&#10;CAzMfL7AHlfpWNWhbWIRk7ntGiXdppkbwvJ5gHKkt932qHxN4g0+TTvPs5szKQrA9etedWOrm4tZ&#10;ZreUucfOKzr3Wh5axLE6yPyrMOMVzqk29TZTSR6V4b1OHU4poZ5lZm+Uq3etCx0J7ORp7bUpXJyR&#10;AZMgD2ryLSdVK3oIXBXk7T2rqovE7QESxM7AH+I0+RxYk4v4j0KLULFbfZcKiTdSe+aqt4ihWVUj&#10;3FWO0k9q4efU7eWVdSMpyzfPGDzWvC6XoSSFVCrzxUyLSR01tNp1nqZjWMK8oyT1znvXTWjQTQmE&#10;yKsg+774964dHs9QRRgLNF78g1v6BcCZh5ikKvAbPpWDTvcadjq4I4yFEsfP9akms0YHZlR7dqz0&#10;u380eSRt/iyP5VopMCok5yRzmlcq9zMvodSt3V7IiTHBBPOP61ly+JoRqkdlMJfN4yCMAZ75NdUs&#10;iRvvjZQD1yMYNNvdP06/O65tYZHxjdtwapOPUGpW0ILO6Z5v3anYScVfdEuEKSoJFxyrDIrOsbIW&#10;MjxwtIYz03HOPxqzK9za5O3zN38qwklfQqOq1MzW9Dsb63K+SIwo4CqMV5d4j8OLZ3ZlhhhZAfnV&#10;h78EV7NbyCaN0ddrMK5XxJorOszMC4C9q0hNkOlFnL+DLnT9Nlkmuoiq8kbB0PsKq3uu3mt+NftC&#10;+WlhIojV88Y6Ec9KTR7F7hJvNQBDleTxVB7ZIpzp6hWVe+e5Nd9Oo4RsYzpp/CSazZ+F7PWTEjTS&#10;SMpbzEG6MH05qz4c1Wz0uWS2mt87jtZFOOT6VS1GwXT18xysoC8bTkD2rJsCs18tw+4o3GMcisnU&#10;cnzITjys7GK8gk86L7GyMeYZN3f39RWto1z9nH7wEFlwQB1Fc7FPbzOtrLMkRUZQnjNX31K3gjVp&#10;T88fAHdvpXSm7EOOpPr95OtjayssRZXYMh9M8Y/Cq+vXjx2tvFa4wV3SMOn0qi5kvpBcuhFumXDN&#10;6d6pS3sjOYI3G0N8rAdqU6kkiUkmdX4NhtkvwjsVRlLH3Yjqa6i7EIg+1BVXBxnHJFec2k091KsL&#10;uUx8vHeupha++xLJI0IgUAKd3zGiEr7l27FDxb4lgs0U7irtxtYYzWNYJ9ivGbdGonxI6n3HTFN8&#10;UaF/wkGoxtPKP9HG5U37Rx0Jrn5nW3nmR5GuJcAeY8gIHtVqmrO4vaPm1R2dr4gtd5s2uzAAcAKc&#10;g1U1a4vYkaWx1ASoMnY8ZyPoa5JJbaImPySCTnOe9dp4YmN9beXIqxr0BbgE1wWcZaI25r9Sz4M+&#10;1PAt1NG77z8zYyCDXe6TCrTF5EAXI25FcRbas1izQuvyoeAnT68V09trLReRJLiRHTqTkmuicdLk&#10;xn0ZvajbxttROC3YdDVvTmhslGPlPcE07TxALT7TMyK5HALDpWTeQz3l8DA5WP09a8+dpPQ6Ys6m&#10;D7NdKSVjkA6jvVa/0PR7stI1mscpGN6k/wAqyo7gaeUWIFjjDDvWobzzYQ0eCRyRWVynFMym8NSJ&#10;C8ELCSBjuA6EH2NSW8Mun7bedZDkfK307Vr2l0pXdtwR1FXJWjmjGVBH8qd31JUbHOyEsEctt5/S&#10;oLpf3w8se5x2rZv9PW4QBZGUg9qx9Ts72KNmSJ5CvdehFJTQDEaJ0zIeRXKeMrizRXYRqV2/fc7e&#10;fam6xrRtcqzNG+CCB1rz7xFqM1/OZZczFRhVY8D8K1hHUbs0ULy9E0zbH+XPpVi3bdGC3A96wTJl&#10;yVAFaFm5KhSxNexS0SRzTWproeM7gKdHGpcFmqGNh0brVmNMuODXQ4owehZtrQzyhI49x9hk12Xg&#10;zTI4b4F083A5PQA+nvWP4ehk3DZGyljgNn9K7rQbNYpYjcSMWkfah96wlAuMj07wzgPCBtR8fw/x&#10;Gu3s2ynTB71yXhe1CiOKT5ZSSRntXV2sTDBLZIPPvRFBIuCkagUkmNpz0xzWz2MzyT4nSXUV03lx&#10;b055A7V5fDJ5s7sqkMp6AYwa9T8ZXKteSLztzgc1xWoLBbo0qKoZjzjrmvBxC5pHRByWxDY6zGjL&#10;HJbyZHDOqVDFNbzXsjOoCuSc4xzUMmqQ2+HeMqw4JxzisgahDeLMlsjFwcqPT6Vg6dkaqrJNXZ2M&#10;OowB1ijxKx6Ad6razpdhdxvcSAQSEdTwK4ZNQ1Gwm+aJ1OchgOgrUmuJNYsd/wBoYOOq9KpNov2i&#10;kjlNUXT9Ovyu7e6kkZOfyq9Z+I7Z8O0RbYPlVV71zHjW1WF1k+Z29M81maTdrJIkaq8bYzgmuqMV&#10;NXME/e5T2iy1NNRtFLJsB5XcORWbff6FcbgclgWHvWf4bnaRVRQQcgYPrXUrBbzFElwcGudyUWbt&#10;aHNjVJWZoyjbD/eXoas27SEdwK6mbS7Fx/q0DY64qrbWNurlHUZHTHp6VSmmtDG7vqZaMVl3EE5H&#10;OBTnvdrjdkxew5FbksMEcYjGCv0qpcafbXELIvyE9D2qk77lKRVury18qNo2yTTrbZKepQg1nPot&#10;7EjMzhkUk5HTFT6fb4AIlIPTB5FVaxanqWLqxLrvVgoP8Xeov7KhlTBuGJHOOxrSkjcQDcdyDnAF&#10;K3krAHxt9MikpCbVzl7/AEZfMCmaVVP8OeMjvVqXR5o9OVrcmQkfMT2roLZrWVtsg+Y4wKuhVhXa&#10;VBjPQ+1KU+gjzW/8NNdweY+RIucj1Fc7c+HFiQbpdq56Y5r12/gh+zswHyn9K4u+it57wx+aAc8H&#10;PWnCciZpWOf0r/QwY0kwMfxGppJbhsquGJ7eoqTWtFjJ8xW2gA5xVHSpo0c20rMWUYDVSs9S4vSz&#10;LUZYKg5Vc8itS3+z42ySKh7Eng1lvcC2n8tkLKwypx1FJNN5ylljwc8DNW1cLnRxiPaSGUg0LG0k&#10;TlGUDPOaydLaZcvIPlHUeoqHUNZKSfZ7LHmtkYPSo5XcptWNy81ZbWzwWCsg59K5ybXZpmMjHOe+&#10;BVm0hkjiEl0FklPOOoqsun/a2eUpsbP3BwPrWiaW5L5jmNaVp5jN5TbT3HSk0Dck5+Urxjd6VqX0&#10;FwB5UaEpnHPrVSHT9QiSR0Xkjp3raFRGFrO9i5dTRR43Sg4HPtWloqpehYom3JyfrWHo1mZLndqk&#10;JA7ZPWu8063tYVXyIQmR2GKidupUE3qZh0KKGbzhGeOqk9/rVPXtdt4IDa+WyOBgnFdq8UckJjmA&#10;UEfezXmHjWLfOywfOc8Edce9FOSJqXS5UY7z+bcfu2Ehzniujtbdfs6eYcuRXOWVq1qA/c9RW/ZX&#10;gW1O/wC9jpVTqdEOFFJanO+I7uO1k8oMFb36Vx2o6xOJCN2e3Xiug8U7bidnbOQetcpqlqiAsJgz&#10;HoK1pJWOcksWNw5LV0ukSQwgKzDJIwDXMWCyW8OZOCfSrdnKzS+YDjkd+9dFjWEkmelQRXHlo0TA&#10;oOoPIrf0rVLVE8mQ7JQcc9CPrXFQeIHh0oQsAZDwKqWF5MymSckHOQM9qxUZPc3lOMX7p6BeeIrW&#10;OYRxyCM+pOKgm8QSTMFkkRV6D5utcBqU0VwGbdlj61N4Yihe4zLJkcjHXIrZUkzCNSTdj0EXQaA7&#10;VXLDIOaxtQ0+6c/aprhmjPbsa39LtbdogCvGPXpWzcW1tNYNEyL90gH1odNJDlc4/SrqztTseEAH&#10;B3V1Gl6xbowxIuOPlzXFarZfZZTtY7c8AHn6U/TGVSu7AYdTWUqdyqVW56fDq1rKMZBGe9Pmmsjl&#10;9gY+ua4kS+WQwbqOOe9XbWSaSP5mPX/JrL2Zr7RdS5r1vPJbM1tH24OK5exe9yY2JQ55z3rtJ7qW&#10;OxKlgVxggHH+TXIGRmuml2sELZHc1zyTuRZc+4zU5DFGMfezzWDdalNGh+bkcdORW9rFx+6CqgYm&#10;uavGZ4PMWI784IrehJsxqvVpHGa6VuLjzLh3fk4FQWN15KssL7V9MVr6tpFw0LvtKk9B6VzUitbk&#10;ox5HWu9GEZW0H6ncSPICG/Kr/hrUri2cMJicH7jDIrPhVZsL09zWjaWP7wFD8o6mlOKaNabcZaHe&#10;6TrUk8JPl7T6qa1NHkWadvMXJJzyc1zeiX1np8Sqy73J+au48ONZXKF3hTDdAOtcMotP3UdVuZ3u&#10;ZHiaSN08m3dN/YAkfgaq+GNNvIkeXUmnUHgbGyAPwrY1Gy0231BZ2Q7c9Ce9dTYSabLZJCihhjtw&#10;c0+aUImUYXvI5SXwst9mS2uZFJHVjk0uleHb7T59rTMwz1zkV3ej2NvBvaI4BOQOtZ+v3U1g/m+W&#10;Cvc44rmlXnexXslFqWxr6RGYbYK2CccmtCNI5fp6Vg6Dqi3kW7bhT2Brbt5IvNGxuM1zS5rm7jc4&#10;/wCJVxe2mnMLeNgCMHaK4rwa90XMsl04diCQx6V674ngW6094jGrjHQjPFeUapatpgeRYyEOenY1&#10;0UJXjZnGr06jcnobulu7TJtYgOM4B5H1rZnvI9PSSRIFluGTarMenvWPpl1b2bF3TdIFyh9KzNTv&#10;J9S1OLyz5YXJUA9R3FenFozUbXbM/WbB5CLq8Cm13FpA3OM9cVS03VvsN75OnS7bOU7SdnOPr/St&#10;/V0nkt4rNwSr8AHpWRa6bHp1yfOUEYwBmtJ2ktCJJyV1uL40treONHgaQgnOSfvL/jXLXV5PNDHG&#10;yqUi6Y613VtfabqsJ0mRVEi52Ox7GuN8T6ZNpF0YkjYqOg9fx71Lp80dNzeMvdKCXrQvDeeSco3z&#10;A9h/WuxtmgluY7mHesc0YdjnowrkN628atOQqkZO6pNK1zyZdy5eDkAH0rL2bSMXG7udha3i/wBs&#10;PDJu8wqGVgfl9iKtXli5lWaRxtxwB3+tYmi3UUlq8ko2SCQKh68GugFjd3JhMswEI/gUnFZWVyZS&#10;1aLukTpdA2MEewdS445Harkvh63vL2G5LNJIjBWPas3QbqPS9Td5MMjHjjoa6qyuI9zywHapywA7&#10;1nKUloZ3teLLXiDTIQ8IaFWDQiNvVh71jyaOkUZtmV2QKcEDoK6XRc6q+XZSqdRnpV+S0hkt2jjk&#10;DlT97PWqUnKJrCpsux5tdwIsKQlAPLyR61TS4j3nzpNqpyM+ldfqWlRszOvL9wa5drJJGn8+PAGc&#10;ewqJ1LbnXTcXqipousW0ssmd7qrYDAZFdRa3ds0yFlAQdWIrhBcwaeJIEjAbPy9hmq174kVdPdHk&#10;IPTd+NSoe0Zc76nrkuuWhhSKOXBzgHqDUttbh5RIyg7hkZ/pXm/hedtQ0/zkAIHfOK6bRtRuXu0t&#10;5JDgHAyelZT933TNS5lfoeh6U8EEofoRw1aV79mvFJbHIxx1NchGZvtpikb7y5BB4xVya6QAKJmR&#10;1+981c6jZ3RrBa6BH4fxfsysuwnOSKjufD01nOZI2DA45zS2mpSLLI8cm8A4IJ61sC9FzD5MxA3L&#10;jIPT3FNxfNqS6cZXKH9nyLDu+X5h3qFGWxO2XC88elXIJ41It5ZCR2NZ3iS3jVFEj5ibnOelUqeo&#10;+RWLSXPyG4iX7/BJos/OuQTN24wRgfWs6xuY2hWOJg0fQjHStC3bbAWG4464pNIwb2uLbQqk0gVh&#10;1/Wq/iSSSK1WWL5kICuPT3pLW3niuwVVtjHJznAqbVrGZbMohEm85x+NRy2ZpTauyrpt0Ug/edCA&#10;Qw4qvcNDfTSSQzYkiYEjd1FZ15LcWduYWhO7BZTnsOtcZo+o3F1qUU5dstIQVDYBGf51vTpt3kVJ&#10;qMLnqGm6gIsqzg+vetoyLNamdQSQO3WuJkeOGYzjcqk9M1u6dPKk6JI2FfHfrSlHW5SsjlL82oe4&#10;jkb95I2QBwSfWsyIOnVT15rtvFfhe3nBvoZTFKBnjpXJxNFEzfam27Rya7qU+ZGdS97Gdr2wBYom&#10;3Bxnjgk15H4xurlL1oPtUzIBgBjyOfWvX4orLUL+Kd5gERuCGrnPiL4Zt3n+0RqAXG4ccc12Umr2&#10;E22mkeOrK3mZkZm+pzWrDcBoQi5DA5xTdR0maBiAhP8AKqardW6h41IHrirnG5yNHonhf+076zZI&#10;JRAoG1nHeu+0bRobO0RJpZJnYDdvbv7V5J4SvriGQN57LGeCueteq6DqP9pIhyBj0/rXl1ouLHGf&#10;RnQ2Gn2sjkqzKQRwK3LWNI8pIQcjjIrlNO+0W9+ZBIWTP+TXRW915zbWyMdM1zW7m/MjUls0mhRm&#10;Z2x0OcY+lFpCYgFlmY46FqpwSTfaOJTsPVe1XkdCdpOfxp8zHe5BqKNZzidMuPY8AVDcaj9o8grw&#10;pIA+taUu1l2nH0NUksYIkKbdq53Lz0NUpJj1NQ2kbKpyAdtPS3xEFZgR61nXl21rbq29iqjljVi0&#10;uhc2yTIT6Gm3cpK2hcW0TenlrgkYIqRmMMhDAgdvenWrr5WdwYg0+88uW2M245XtWDSZS1K9zBDN&#10;bPsjRnI6HpXE3kMsMLCWM7icPxXa2rq0W5WBAPNcH8SdauNIvYmjhLRTZDHHQ1vhajjKwmla/YzL&#10;GOX+0lt76Nbq0Z/k3jpnt+NW9Os9Gj1+5tUsfs0oGCCc7lNZenNeXbCZZsSD5gM8EeldpIlpNewa&#10;ncwhmMaozAcjHWvUjLU53d7Hns/hubQ/E3m2U+bKfI8sjkAnoatWkUlnr13a3EG+2LBoXI4VsckV&#10;1Ufha+1jxPNJb3imPh41JxlfpVjxEgkgu7OBIftqoUVh2YelXK0iOS8n2NSxmg1DQ7ae3YsoYodv&#10;Q/Ws3xRYxyaXaJ5e/ZOTn0B6/rVf4Ji+fSr/AEu+hdJY2JQN3966LUWhm0SeGPaZoJV3AdT1rnU5&#10;RlYKcuZGVZRTaZaLetKRHBjzFBwCmetZ99PC8iapp98rF2w3GQR2zV7UJLhrJo0WPDjayt/dPWrb&#10;WVlZ+HRGAgQqEIx0Pb8q2pyuirdCrpzWupXaX2qxNJcwyKVkjJU4xitbx3qllcXlppsM8luFgzDO&#10;W2srHrtParfhbT7KawZFZZpADweCDXO+IbeO6by7tQhiO5O2z1H5VdOabaFGDXvHIacPFa68pvXl&#10;udPSTIu1HyuPRsd69GvJ7XV4Yy8YWVeFk6Vy9o9xGHbTboyRE7ZIeTsOOhHT8aLG4uLGf7Q9wJ0/&#10;jJXDAemOlVfUSTT5huteE5oJZL/zFLKM+Yo5auXN3eQszXkjs7cDIPA9q9T0zWbTUIxHIylCASuP&#10;vj2z1qh4s0zQ5QhjhaNZR8uw4CmonBSVzalUVzkdAutySq6DHr6VHfXkdrandeAvngsPvDuKuXGl&#10;SmIR2AymcF+mBVHxtY6XpOiwS6vi4mJ4VDh2H0rCF72Ldma/w6n0uVpJIvLZJnyCBkKe+a7S+tbG&#10;a0k8y4GCcs2eleW/DzUvDvlyXmniWJWcr82Rg+pFdVqNxLI0cMbbl+8HQ9fritddUznh1ZPc2emM&#10;pkjt4p2B4Zhyp9frTTaW0sHlSRYHbA70271C1WIBkG9vvFBjJqJtVAhWNYt+cAEnGB71hy2NuZGR&#10;rvhW01IfMCABjI7mvIviF4ZfTCfLUyREjBxytfRdrptwln9puCDFLzGyjj6fWsfxRo9jqFq0k0al&#10;hwwH8Qq6dQfLdHyYE2TbWHet7R7MTvjdmM8/Su68WeAbcwtNpyMXHJAPWuLtrLVNNlbFu5XoQVPP&#10;41s/eXumEk4vUm064j065ubd3C8/KxPB9M1g3mry3l184QMhwpXjNM1BZmvJHckgnpWe0e1t1Eaa&#10;KubFhO0cyzNNllbJXuRXcaILLVpWjs3Ygrl1b+E+1eXmTkFmOa3vDN9LYzrNGzIc8Y9azq09LoIu&#10;x6RcaDLbSxNCpkVuobkZq+9+mmyxwpAc7RkEcc96j0bW7y4sN11GrsD1UYBFaYjguNRtL52UxhgG&#10;A/lXnyv1Nlorok0q3mmuRcRr9/nA712ukxJCqllKqeWwM0kdvarvn09Bs6KuP5VY0u4VJ9sgcE8h&#10;cHism2aLQuNbtGolBLR54I96uQuzIdoDY6e9NivYo4GgIyHyPbFZjO63gVS2M8EHgCo5kzS3U2Et&#10;/MVpNz9eQf5UkcjxgrycdKZa3k1vLtmyUOMNj+dWJkh2llbk1k3YaF+0J5e7dhh1FNa6jkRhuOR1&#10;qs3lFSgcFj270wxols4ZvmweabGizHcFfmVhuHHNStOrR/ORubKkHtWRZzo8RaRslOmRg4qRJhIo&#10;bOQDzmpQGDNYva39xtKqM8LjIINUbzR4YZftUQ5k6jqa0Z9Wh+3S/aDHGgbGSdtZeq6/abzaWqll&#10;Yj5hnFbznKMTG61KNxCm7/SI2MXoe/0rkbhfsd3L5nyKDmMEdvrXolvbR3lvtRQyk7sg8g/Sua8W&#10;6VJMRDEu5hyD3Aq6E29zOeu5hJJLqUyMOoGN2BkUs/2iGUoQzlumec/Sl8Pwtb5k3MxOQVAzmuzg&#10;0eRbCHWdRhENm7eWJGGSvvj0r0o7GEmczdXjaXotta4eX7TIGdQcbPXr2otreZJHm8tkRyNqk5Nd&#10;dF4Bu9Y1uK9SdXsw20qFIyO3Ws3Uo7izuTZ3ClfKkaMkjnAPFTKFkODcvQdpdrFHO7eYSzIcHHPS&#10;tj7NFcxwRmRkwMEKfvfUd65qK5kkvmjhLbFU72HGD2xW3oN4tqFjuuZPvI/UA04JDe4anpr+ZmQx&#10;rEByuMZrjPF+hxpGlxayMsX3mCnJFdN401K9kiX7HbK8RGZHZsACuS1LxAsdoI2MY3DaQOamcrbA&#10;op7iWV7pD2zLdLG80YAV0bqK2rDxNpkejMFmRGjJ/iGTXk2pTW8d1LNZKYyw+b61Rtpt0TSSFi2T&#10;9KOXmQ1Kx7R4d8R6deamjLlo2BBJ7H1xXUR6hZ3byr5qRC3XcoJwa8AsPEcdriOKzj3A/wCsDEH8&#10;a7bRde0nVdpvAIcKBKnfHqPaqdG+lxqWmp6z4fiutXeNobgXEaHcGY4zjtXWHWoUi8gR+TMhwy4z&#10;j3z6V4tofiLS9L1VTp+ouoyFUc8D2r1bSP7P1uwXUFuVkd+GA4/DiuCvR5NjWk3cna7a6Jlx904d&#10;h0rTt5IkgQpIH3dCDnNQxQpboERNqMMYFVbHS5rPUjM6M0bdMdP/AK1cmp0SbTNtZHRS5bAx+FFv&#10;qJC7WGQDj6VdSFJLcZCkHpVSS3hQsOQMUPVCbZaF0roGThqr3k8ixZaQqCMHA61A8bW8YkAYxkdV&#10;FF7Ki2e/cScccdKz5QscR4ss4XfOSzDlSByc9ya888QJb2oded3+ycke9ei6+7fZnmk8uKPH33PD&#10;ewHU15L4hv1d3CNlQcEgcGuqgrsOhjLJ87+meKv6dKWJ3YGO1YltJmb5untWnaMAdy9a9OOhjI6C&#10;DMm04xmteGS3QxQxKHPG52PINYthOpfb1ZiMe1adpJB5vzKXGeR0z7ZrojK6OeS1PQtGt7SOIXLQ&#10;+bPtwhz8q+9bGjeZLfQ3Dysm07YtoyBnqa4uy1KadybhCIQPlRDgY7fX0r0LT2uWtre1jZbcyoHk&#10;2YJC+h9qTWgI9D8EXjTRvNdMciQiJiOo6V3EBwcdc815z4Ykd74bvmiwFCf3cV6TAq+WuM9O9TFa&#10;lS2JBTLltkLueyk1JVfUG22shxnjFaS2Mzx3xlGl3cO4kKqD24IrkJbZ+YyRN6E9q6PxP5iahMqp&#10;tIb65rn5obncZEB5rxqjszoT0MnUtJkuOSW80D5V7EVRsND1C1uPPhaN2XqDxxXQNdTwx/vlUY6E&#10;jFWbS8tpsKj/ADHoPWo3Q+RN3TMhvtUzCO6hUrnjKcr680TaTtjYW5xI3p0roIniyyzKDzViS3UY&#10;ZF+WsWiuh5JrelmAMs7HzmBxnua5O9t2tIFlUJ5gPIBBFeu+OLCN7Iz7SXAOAOteG6/JcIkisWTc&#10;eO2K1o3vYxb5TuPCOqzMvzMEZuMY6+1dbZahKbjDRlR3yK8Y8I3L7jvZi4bhs8L74rvYJ75SH84E&#10;dwTkUqtFKRum3FM9GtdQQ5ZjuGO3NNtLyCRi3K89GGPzrlbS8kiZSXK7h8wx1rSNyrQ7jgFupHrW&#10;NmgTRuXN0jH5OQOp7VH9r6bcnNcz/ahtiVLF16Lmrmm3UNyQsayLk/MCK1UroSs9TpWumjtmOVI2&#10;5Oe9cw2pQLelPOSMnoN2DXVRRJ5ChowynsRSLotizFls4xu9s/zqfaLZkT5inbXsboF8xWJ6gHmr&#10;lxCkkYG7A70PpVtCNwQDHpxUwWPbtOMe1TzroCbehSTTeQ0LEMD3qzulU+XNwvpVhW2EbeR7VZaG&#10;O4QAj8qakm9S0mUY40MTRRksh7E81zOv6Laqv2hlYODztPX0zXVzxfYMsVLp1yKjlkW6ty32frwG&#10;9q6Yrqglax5vfapZWcAim3M5OOnauRmv1SWW6hXaGbbhxjH4V6F4k0W1hdmMfmAnO33ryfx1cTWl&#10;uYY0VVUntya1pQuEp2V2X28QmSdYmZWXGFxWlp2pbeikg+vNeQ2mpN5+XBTJ5HvXW+G9Sea4MMeZ&#10;FUZzjoa0nSstBRq3O/l1ho2SJdu2Tg5HK1TWGNLo3DHpyM9jWePOWRZWt2P15rTmkjlTYilcisGu&#10;XUqLcmXrfUYpJVcZdh09K1ba4NwSWxGB6+tYun+SkqNsXJPzDpmuyg+yvHtjiXbIo6ipsnqbWbMV&#10;rZfPPmDcRzgHPHrTZLaTiXbsXsSOtaDnyr1HUKNpx9R6VLqPlzwNHHk/TtRFXdzOXwlW1t7e6ZI7&#10;iNfQFRiti202KNAqu3XjJzWJp9tc+crOjKAeCRjit0SYKq3bvUTbTI542uT6hptw1vuicBccgiuG&#10;1rSjbyNMWG4/lmvT7CZXQIw3D371DqHh20upDIznnnFZqbixdbnjE9nJjlDmpNO0/wA+dVdTtJw2&#10;K9cHhWyeMjA9sjmsO80GS1ugbVYyqkZ7UOo2NVFfUr2vgDS7qISOoORj0zWLqvwk01p1lQKMdBn+&#10;ldrb6s1uPIeMxsBj5ugqPUNUjcqomBZuFA7UKpOPUJQpyeh5+/w0WZpI7ZRJjIHtXLax4AutNy7J&#10;INuSDjj8a+htCtVjtRKG+Y981X1mawdGtLhVkZh2GauniJ3vcU6CW258e6pf3NrqJTlSp6Veg8SK&#10;pRJF3Aegrr/ip4PxfS3tpAQmeeMcVwljaWsMm6Roy6n7rZr2KNRVInHTnJNxe50wuV1JEEVm0Kkc&#10;Fzx+FaOkXukaWhjuo3eXOQVPIPtXOtqLbQsfRfSs43kv2sZbLMcEkVsaN66Hq2ia5Fey5hjdB0Ge&#10;35V1dtNJLtjkdZARxuFeZ+D4LsyN8wXGOK7SaZYW+bJxjpT23La0JdS0O6mkzGvucdKyL+xltMK2&#10;d/QHsa6vTvFVhBZyfboiCfuup7Vzuv69Z3gf7JlxnHK4rN2WxjJcuxWt5YAyJeTbnA42t90+/rW1&#10;BfIrCONgSRwa88WCYXBlZm+Y8+lbGnXDRyq2SSDWUqb3NISvudwCbgBpGAI6DOM1WuYbiGXEQTGc&#10;kEZBqTTNQt3AY7d544pNTvUYFYyM9q5ZruavTYz72WRc+ZCgI7AZrMin81zCkeHxkjH61rx3f7ho&#10;5QGOeDisvEqztcNEVTOAfUVjTm0xsWbTla0+Zf3vJz6e1eW+KLcw377UyhY9K9Yub93hKyRlgRgY&#10;FYes2UM1izJCAzeorphVm5+Rz1Ka+JHJeHdPtZ4VkdHA798GrWu2MdtbL9ncksO3HerXhrQbiWSU&#10;+aYz2HYVk+Lo7yxn8vzC/pj+ldjm72HO1loXtA8O3dwBIsgbqWOelejeGbY28aRzMpcACvKPCOr6&#10;laTFF3sjdhXSza3q8d0kq28gHOOMVjU5r2NoyjE9P1HTobiPKYLelO0m1igb5hXD2mtalPErujJ0&#10;5zW5pl3qNy4VclM88dqxnzMqChe6O6DoqLgnOOOK5TxxdXEsBt7dGLMOTit2G5by1QrnA5J61S1T&#10;ULJWT7S6Bu2evFc6heVwq6qyZT8Nwy2emFpI2ZyOx4rY064k2bnG32PGKbpd9bXCBosbcdB2o1jT&#10;7q6hb7HIQ3Xg80/ZuTsXObhqVNW1swTBRKVxznPX61dvWOraFumWPaV5O3rXnl1p+qm/MV5IQA3O&#10;4HpXYTXK2Ph1khYSEKRjtVzpOCRjGSnTk5GPHap5haUnPseKqSiS0lRlwQhO0kU9JmkAHzU++he8&#10;tFjBKsrZ4/iFap83Uz0syzJf295aiK1+e49Cv3TVL/hHry6t2mkkKSLnknhvY1Yhs301RI3y7U3B&#10;vbrXR26/a/CouI33iQ9c1ceaJELtpM87bT5LPTZdQW32ywsCQvceoz3rYTUrLVre2t76Dyy4Cxlx&#10;z9PUGrOu29xb6RMy2/2hnG3Zn9az/C2m3GrajDNqtuImt4zswMKOO/qa609Lk1Pd1Rk/EDw7HdW4&#10;ubBSRCvzbegrzOD7SIzDH77hjkYr6Dvo7DSzFGt/FJI5BkUHOBnvXHeI/DsOjeMZLuKEC3uAJFAH&#10;AzzWj96PmVNvk21M/wACfvhbR3/7sSnaCehIr0XUlgsGEUHzxsBx/WuXa3t5LUIh2SRNvTjgZ710&#10;QCXWmwyMcyj5WNeXUTTuYUtJa9Spq+mlVQBdzMAR6/WtbR7V4rIxtJh2XAGeRWPd3EoXzVBbyRtx&#10;0yM1uabMk0TSKxyozms5TfLZl1bOS0JrXT7m3lb9+zI38KGtQyeTaCTzGRQdp571j6NeOHKTnOWw&#10;D61PrA8yYQxt8nXOaiMtbCjFXbLelX8MkssbNvZe571Q1m0heKVRJ5Jl4Vj60aHp/wBnvjcNLuQg&#10;qRjmtiWG3a4KviSAnlT2qZNXLwzfMeO3/hnUIL2eG9nICqWjOcgjPaufvtOEsojScc/wnqfwro/i&#10;Fqt5Za89o8rNAMiM4wGHoDWFp/2e/Mc5kZHAztHH510pSWp31uWN11NK2v00iDaJxFnqhPerei66&#10;JtWjWO43N97g4rKg8Orrl5J/pR/d8DmrVt4Cv472NoZ9rg5BP+NTNQ1u9Tku7NRR6fZ6sJbqLzpA&#10;D6Vma7qbf2xIsZ/d9Cas6R4aubWKKS4ullfaCMdQfT6VdfS7eS3l8x0LDoTjg9q44NJ6nTTvyk1i&#10;8kcEOzG11HJPUVtiM7Ulzgoc4J4/GucS5ENtEsjAkcYFa1hqMUy/ZywIPGc1LdtQWm5slhJIPLxu&#10;PY1x3j/W5reYWRQ+ZGQSCf1rpra3kt5wyScdgetcl47ltl1t5bqPMhTgAdR3rpoqMtyk2k2M0fVB&#10;LskQOisB94YGa7u2nC2fCb89MVwVvdRw6THFuVY5WG0dCM9PxroNO1SG3soo5nbejgLletZVYpPQ&#10;5Nbo6y1aWe0dtudn8NQR3EzoGkHHTgdKm0q8j37nbhveiS4jiWXcoIzxgdaUIc6LjEz9a037RcIB&#10;jGMZ+vWuei8O6fZP9nEI3o5ZWHat3XNRSKzguYtzR7irgdRWXbarHLcyOY2LgbRkfrXXGm4lysT3&#10;GlLHYiaIb++DyTTmuV2W7FAsq+vXFamg6lbyQlJQCV4INSahYWN3L5wXbjkY/wA9KJU1JDgzO1bV&#10;lW1ETKxEife9DXGapbpLGWR9yPgH1rQ8RNsupLYHEZbKk9RWPK0igR7iVFVh4cqKqu2hm6dov2SZ&#10;7gTkJu5THWtPVoLi/CLH+8CIcLjJIpiSNJJ5asFYdM/xCp/7U+zKAigv79K6eXW5zxtF6HI6ppEk&#10;wRmtyV/iUDHHer/iLwbYXXhjzNOCi7jXoR972q5dapO17Bbxtl5X4UcYPrXTWWlam6PmzZFxyzHi&#10;jmcWF48/c+d7uxutOl3SMRg4ZcEV6f4MeFdOR7eTO9Rux1Bqn8XvD9zY3Ed8Ig0HHmMv8OfUVH4N&#10;gitbfzhcgQMpKkdM+mKnFRvFMyqQ5Zo7aLUo7eM7gM9z6VetLp5oVmtGWXHOAeevNc217BNH5Txj&#10;J6mtTw/JaW7eXHgbj1B4Fea4pI1c+h1auyojqoyfvYPSlhk81tyMynPcdKZHboqllkkwwGAeRn+l&#10;S6bJC0hRgokHX0PvUPa5TkrEiSkSjL5qyXXYzbgfY1He27JEJIuPfrVZGEg2SkE9s0LuCWpox+Xd&#10;W2x1OCNpDVDHbvbwOtoAEzyrf0qvvMULGMlgh5FWtPut/wDrAQp7mqbsi09rklnessgibA6dO1a0&#10;TKUZeOecetUZbWF3WRMBx6UZKN82cisZA1roWLaFY2YKcknOK534iafFqGmx5wDC2ee9b48yQllI&#10;yKr63ZC90uQMBjHINEHaSKi0tDyC9vpomjs4rdlUMMMpxxXoGkRSSWiEyF1dRlc/pXDeItKljmZw&#10;CcD5cdvpXQeDLya0tlV5GI25w3avQqVXFENe9aJ0p8O31xE0cdyYWAPlzBiDz7isLRNCu9H1wC/S&#10;VUQYDhso2e/vXVxeK9Lt4D9q8xCo58tN3/6qwdY+IFnsaG3h8/Kja0oHH+Fc31qTRtHBVKnQ1tJn&#10;+z+JxeLMojkAVl6D61PL/odzcz7Mo0hLYHX3rzS78RTyuZUEaDsB/hUv/CWX3EZUc8AqTyKmWLkd&#10;kMttqzsbJRe3lxcSMjL91UHG3jioZ7G+u9InEszJJEQxQdGGeCK5q28USQbpvs+FJ/eMvUGr1t4m&#10;jdg0U25SMEHg+/FEMfKG6NHlaa3NbSrq8014po5mEmQee/tR471aKa2+0OpjyArleSD6iqdzdbtr&#10;KoKHncp+YfhTTZ2+oEK00xYjkZwQfpXXSxdKTvexyTwNSlfS6Kvgmaa0juriZt2eQ3Z19R71HHeX&#10;JviWtd1ncSDa46Y/z1FT6do91obSXP2j7Rpry7vLY5MZPHFQ64JtL1lQkitpd7HuaEDo47iu6ElL&#10;VHnunKKsa/iOSOBLCxUrEQRJFcR/xAdVrr9BtbfXtKNuShlKnoOmO9cP4bTRtf0e60m6dvtNiBLC&#10;wbD7c9j7U7wzqM+ga/bxSTHyjIVS4JwRnjDeuavn0uZNfaNa3dNLvZo3Y7oiVK45z6Vw3jyxi1GR&#10;75Z98nOVP+eler+MtNjvCbi3wLhlDSnuw9a891Cxits+YpQnqCalqzujZbGL8PJ7S20wqyjbFKyy&#10;NjqD6iuvuRFcaesVg8ceSCGXpj0+tc9BpsEDNJGoVZv9YvZvesq80y/s5Hewv3SF/vRZ4Pv9aV2T&#10;CFlsdq9n9mgaHcZCQCGP9a5/UbiW1cGVT5ecErRYapdyW4LN86AKQw61c8yO7h/eKAT1HaspNM1t&#10;7p6AZoT8P47qCYPEAvDHnPbFc15pkzvkDKTyfSrttJH/AMIbNpUqureX+6Ydm7VlabFLHDulbfkD&#10;PrWMHYa+FEy6chfAHXtj9axdR06382VHhUOM7q3JWjmTOX6cYOKlGlRzxI5bII5JJFaOpylKPNse&#10;P+MfA8hhOoWm14sFmK9vfFeaSWW133/dGcnFfS2q6eI9Pu7SNWXcuN2fvCvCfFGm3sN48LW8xAYk&#10;kJ1961p1eYidNxV2cW8O+XavqeK0rFgiqnRlPetqLQJLNxd3C5jC7+nP0qnpuk3l5JJeKu1FYkFu&#10;h9quU0RyM6ux1hUtFhwWDDGQMkZrY0BZ2u8xgsnHXofwrkbdTDqkCeUwyRnJ4Vu1esaXaxvaia0B&#10;Euz5kIxg+1cFWSiaQpyloa2ikJdIJJjGGGBzjmugMzB2CsdxHy5rG0+zxBFcXMfJ5cE9D61sWFxa&#10;s4EUiy9iR1FcrfM7m0YNIuWMLx2/7xV8w9cdxUpsyTuiGeOaeWz1Ukj0FXbeWMojK+0+hrN2sXZo&#10;qoZoBsOD9R/SpSjGLPAGOavyxmeEnaCcHkVktMYVaE5Bx3rNpi2Kix7JxMkmWVs4xmquq3k7NstI&#10;S/HJ/u+9aEkgkQKFAOO3es25WOBCsmAW70WG/IzL0atp1k0+UeNlLAqNxXJ9K5eXxhdpbtFII5E5&#10;y6jGa7KYy7RCGRkkXAB7/SvP/EmkXHlvdQ7PJDbZIl65z1966KMOdkSfKtCKLxQ80XkSadBOxJIZ&#10;gdxFUf8ATn8yWGBlXqY1zha0rTR7aJIbjAOfuk+veuutIbe1iWVollYgfKBkNW1Wxgo825meBdcv&#10;dLtpmuLGO5eTiNpD8q/hU2o+JIXiaGS12TSNjcvKkn+Vb6afAbt/MRAskQcRgfcbNQz6RayHCxhn&#10;HIIFSnppsEYtIqah4Xt9P8PLqQvlPffH0BPY1seEfFGL200i4s45/lLjzRlMYzmuI8TwXV/efYWm&#10;dbaMYEa8Y+vrTbKC203RpbUzjzkx5ch67e4zXZSmiHDWxf8AF3xD1vW2ltre8WGyhkIit7ZNmVB/&#10;iI5NZmhW2seJLye3J3S2673+Y8A+tYZmtraSWGDY244BY4wK9Z+D9o3hvQdZ8TX0gKzKIVYjKnGf&#10;5Zq5RvLVkOSVkcInm6ddGKWFlKMQ4rX0qGCQ/aGd3bqiA5/P2pmrxPfL9vXZLFO5Ideg+tdP4U06&#10;3trRJHi3Ow+bI7etTOfJHQte8zzPxdrVvdeZbLdmJkGDH0rzieWJLw/vXYE8kjOK9x8T+EtK+3zX&#10;MFujSNhsgA9fWuUn8D292SPLZFz83H9KmNaFtRNTbPLrk/aCd6rGp+UOq/qR3qjLss5DDI+8Ec7K&#10;9c1f4ew22jPcQyK237ozya8m1bT7i0uf38LIAflY9DW1OopIl3i/eKEcivL+5jOfQ1634c8ELcaV&#10;BqskkLINu9VPzDI54ryqezn/AOPy3UhWJzgfcb0rpfDmtazY3Eb2t1KBwkiHpg+o70qrna8RxSe5&#10;69B4M0yMCXbuOMr2wK6LwfFHZ3fk2+dgIyF6GuQ8LXt5rUa2t0GhIPDDqfp7V3+mNZ6UpjEZYkDL&#10;55J9a86pOb+I6acY/ZR2FrPE4YFlz29fyrQhnimjKSdPUcGsK2khkAeMAE9z3q/CqyOE65HQmuex&#10;0OTLsTfZ5QAQydxTrvyZY8nAHYiodq7PvU3cADGc9eKRJXkl+zYYTGRO69cVl6pqTNbnyYQ/BA9K&#10;s65aoIBLGzKehGeDXO3chjt2jE/lKw5Z+n5UrWKVupy3iGK6mfzLmSIL2TzAcV59rsm6by9u0DoB&#10;0rrfE11aQhx50z8HLKu38K8/urhpJCQ7MD0J7Cu3DombIlTJ+UYNW7R/LmC9TiqydeP1NWYByG6n&#10;1rrRl1NS2Y+aGAJOelb2neX5oMqtjPIU9RXPW+44Vep6n0rd02N/lXdkL1INbxMZ3Oz0VoEiN1Js&#10;hToitz/k112hzKtmt2shM8g2lc54Hf2rh9Ogur6FVRGjTcFyehPtXYeFooWZIzNjG4R5/ugcmmyD&#10;0Xw/D+4juACrHncp5avSdNk82AOG3AgHmuA8NiSEokyYVUG1Seea7zSVVYmxweMipW476F+qmsYG&#10;nTkjICEn6VbFZ+v7Dpkqu20MMZ96ufwsg8J8Saix1RzGGliJ4O3kVl2upSecQ2eKveIoJrXUpQSm&#10;D0cr1HpUVrbSSQbvlx2NeLUtc6IJ2LreXdQENArKRg5FYj6Q1ux+zhypHJY5I/GtOFpreTBwQeuK&#10;s/apFfa0e5T3IrPVbFuCuYUV5Jazr5w3AjHIrobe7SSBTHtcdGwelJNYWt4hEsIz0BFVIrR7OTy0&#10;Xav160OzKirMyfGckiKqxINrDq3SvOvE2kjULdpmRA/t2NegeMtxhVQ3PQegPvXM6jatDChZyy7d&#10;x2jOahaO6MKsWzyifT7/AE+7Bjicr/eUZGK0tM1C5+2Rqofk/MPau+0S6sblRFExEysQQ6gD9a0n&#10;8O2t4zI1kbeUjd5ijC5/CuhVlLSSJi5QRmvcbokUYOAMeorXisXgUQ3MhjDfNj61zOpQz6XKLa4L&#10;u2TgouahOoa9ezRWltbu0fX5xg8dqhx7FqqmzuV0G2K7/MWUL/Oks7pbW48tYFXB2njr71iW1+8a&#10;pvkA/vAnvV5lEky5kwGGVqHHXU3UVf3TqEv3khXy1UjOPcVoWUkzjNYVlc29rEqMyseM10Fjc2rR&#10;AqwHtmsNOho6ZZZWljKlRWb9jlifA4HoRWmt1CCCrg5qc3EDrh8D6iqWhmqetzNjWMYDt2rStmhk&#10;UbSKo3tugUvG/wDn0qjDqCW42l88/lVctyr8puTxAKSRlajtMbfLC8Z6VRXWIHHlPyD3FWY5Y1Xe&#10;mPrmuvD1FDRmEo31RmeMNHZ7X7ZbDJQksvWvHfE+nrcOFuYiDyRgda9vl1eIxNGSCpHeuO1rTbG9&#10;laRsg5wMelbSqRT0Ii9dTwPVvDq+fviU7QfSpdDjl02dpYcbSMMhH6ivVrPww19rkFqkEyxGQZbZ&#10;8u31Jra8eeD9A0+VhaOgBUKQB0b1rZc0o3NZckdUec/2wrRrIYypxgqB39az59Skl8wpGQQOmOa7&#10;fSvB3nRs9wFKA/I69vqKh1DwzZWylvvlgQPlPH1rGdNpXZVSTurHJ6ENS1G4Kqo4HJJNd9o2nX0k&#10;CefOYh90cHGayPD0SWl0yyDyl/hfHP0Neu+EbCPVrfbCscpC5yDwT6100KcJrYybko6M801rTbiz&#10;dW8wSg8iRTkH6elavhma1iuBI8bEj7wJyDWf8TLe80e7LW0wCZJKMfvH2rntJ1qVZHkuYjGu3H0P&#10;0rKrSUXoZYatz3ueyTSabNGpWFVyAfaqcsdpsOUVwO1ZWi31teW8XySLuXhhxzUimL7QW3EDpz3r&#10;jcOZ7m81ZmpC8Kr8uF47VPFc5U4aseW4jWRVjU+59KVJyxwu4Y71lJWDQ2hOSv3hVad8nLKDz61W&#10;g3rMDtbPfAzmrM0KyfMOOPXpU2BoztQhhnj2lQWFYklteRSjyI1ZT/CRW80bLKCc4rQjWJ4wBycd&#10;6QlG+pQ023u441eeQ7SPu46UqafEs/nRuS2c/MatHzB8pOB6VXHmLKdzZBNKOj0NPiGeJ9Ji1LSm&#10;3qkjBcZ9K+YPiDo50rVH3R7VbmvrC0XgqckEdOvFeX/Gjwwt5bs0UY3kZXjpXTh6rhNHJiqbuqkT&#10;wfSJkaXy+56ZrUl0m4mbesAAHPpn6VlHRb61ZlmikVY2wSpwfwrpfD06rH5fmMSp+ZXPavZ9omro&#10;IrmRs+D750jaGRF3ZHNa2pvfAs8UZdBwOM5qTR7CycCeOaIgnlcfMDWvIJoVygXDcD5abd0VNNpX&#10;ZyP2TULiMtN8o6hT2otoZd4Vl+T1Fad2mqTM3khAO5IxVhbCSK3USS7n9VOeaa8iFoS2Y09LTbch&#10;d3UHHP0rAe9tbfUh8p8ktyAOlSaza3AJwzhcdPWsNJHil2iPfjg5NQ3rqNSuzs4rq1uoCLWJsrwT&#10;jvUOy8wcKT34zk1maXdrFKGEeOOorXvNe/d/u1BB7YAOfrXPVakb2VrkscgiVd4Jkz930pmqXVxc&#10;RhY48L0OOlVbJri5f7SzKpycDr+lX7a6XzNkyxqQew4NcakluVa8bEVlE7IFkBGPfNOvmOzaoHHH&#10;HapNQuIAQsbgH+6p5qO2aNh8ykntk9KzVSXMDirWKNpIsEhLN5S87jg1WvrTTNQkLNe23H958Z9u&#10;a3J4iyhhj8q5rWNMe4YhYMsMnIXpXVTxCRFSncl0/QQt6v2SSJ2P8KsDXQNZ3MxWKayY4xg7cD86&#10;84j03UILkeVNOhzwVOK29Bv9f0y/Rpr+Z4icbJWLKa6eaMwStoejDT7OG2RZIiox+Ofer/hpbG1D&#10;kSHOeMmqkl8rWMUkkfySDKuP1qK1EaxmZZB34zXNJNGilaTOovvss0LbZFjJHUV5j430YTTqsMjT&#10;SE/Lhj+ldTDdiV9u4lc8nNa+n2lnNIJCu7HOSOlYwnyyIqUuexxvhyW502EJNGyjHO7rW3ba60lw&#10;YlZicDjsBVrxXDGkeyFchu47VD4ft0s4/MdFkDdiOgrrp1I2uK8pS5eiL4la8TMsZOD3FU9RjjWB&#10;oihCNW7Fc2zRncAvrUkf9m3BCMiuW456VU6iauS6b2RwMcQVUlUgjHrxVuKIx3EcudwOMisuyuvI&#10;ke0kG4Z+U9qvfvgBIWOM569Kz9nZmd01ZmzrLi4RoD5Q28Bsfe4qfw0VttMXT2YGBzuOTyKzHk3u&#10;6MAWBwMHkipLebbcKiqSAQTn9a6PskzWi8jQ16Xyr9I7RFa1KbTu5IPc0y3himtZt91HGdpyrHG4&#10;Y9aiv5EeWSaLcUXBx3qhPE18wkjUMV5wBxVKXUpq7Rzuv3GkbWkN9ClxF8rDPzL6fhWkmri78KBd&#10;RjWaSzIMcuPmaIjp74OKraj4dt7zfLLCu4D5iRyaraQBp15BbSRie1PytG/IK46VNStbVDlF8ykU&#10;tU1WG2sHbeGEgGxvY1l+Ftc1STWljWXfasDu7jI7Vr67ovh7UJBNoM0zIr/6RZzc7ef4T1xXoPhP&#10;4eaba2eyNHS1cB1OcsjkZ61MnCSMa0too5Rb6S9luLNgI5BjAx1rS0W63WktvIASOMg4/HitvU/h&#10;0zag97p146yMm3a54as238L6hEm3JEuRuOeK458nRialpckt7lBEwVNsiDqec1Hpl9Pcb2mTBPAA&#10;GMVH4m0vUtHtUvmjM8a4J28nPvWNpeqXNxfRmfbCjZLY64qY0+ZXNZRtE6/TrqVZVj25I54Pb3q5&#10;NdH50ddpfv7VydprPl3+bjKQ7sZA7fSt+S5trqKG4jkynfIwcVLhrYiN4syfGPhOTWNM86yLSSx/&#10;MYiM7h3wfWvIJlk02+MUjeUh9eCD7173pMl6viOB7c77L+JWPX3rlPizYaNdXks0kaw3Cyblycea&#10;D6evNelh1zR5ZHS37S66o5fwRd2kV5tjmyZDzk9DXoX2nawbbuAOSc14nqbDTZle2LRSL+XPatjR&#10;PG08ChLhhKCeQxrnq4d3ujCMvZvU9bu5pmhWeFnIxwKhsdPvLoSzPK0eeVB6GmeEtct9S0lBJGOc&#10;4xXQ2c0bzbcbQDx71xyXSxvCaqJNM50+HZ7y7jUSNDIo+YE/yNaOkaZJZ3zJIDvjPGOc81omS4+3&#10;MU2mPHYU+K4kS6V9pcDrjr+FTy6FSpou3N6sMavIwwvaue16e01IJNIoOwgg9yKstD/aWrBbhZFg&#10;JOQDg1garNbWeuy6WD80Zwu7+IVbpS6MuUtHbY2pdEt7xYLpZMxI2QPetTXdMVtNjaI42EZOO1ZN&#10;rNOkCKvEe7NbFvfq8JhZy+R93viueTlc542vcm0mNfIiKSOR0cZq0wfe0JbcueD3qjZt5Ex2rx97&#10;k1diuVlmHUc9BSjOUXdFxVkE+myNaNCXUxyc8+vrWdFori5jcMCAMMAOa2Z7hvMVW5VeAMcigzKL&#10;gOuNpHOG71pGvO5fKuUxnspLWZ5IWGzj5T1rZ0e4hYxySiQMcqU7CrE9mbmLerbWx/DVY2sltZNJ&#10;swy8gnitvrN0Sou+hzvjmwtf7SRrOV/OcZZW5GPUVzl6rQr8w5YY45zW3rF1DeSxSLLtmj5INZF5&#10;eeZIA8YB7EdBXZRmnG45O8rnG6nJq+WWORIlz8pA+brWpZvcSRL9pQE4xux1q7qmnS+QbjGcjgDm&#10;tPwbqdjqso03UNKltwgKmRejHtitW9LmE7KSbZgz6f58qXFtK8F1CcxyDp+Iro7XxDr4hW1u3jdw&#10;AN65w9R6tDb6fqEkUMm+PPX0/wAaltgGwMDBHH0pSV9ynG0r9TN8VR3GsWJtZn25Az715nrUF14a&#10;kUWztNb943NevXls23cvU1xniq1D20gktzKyjsucVpCzVmU0pbmHoniizvpoYJrd04wxQ5Kn1rrr&#10;YQlkeByfm7V49FLJp98ZIUCKThhjoK9D0DU4Ps6ZmCgjqa4q9Hlemxxu/NZno2mauS4g2lsfpWhb&#10;hmvBJt4PIB7VzvhW5tGVj5mSTw5re0+8LbXfBVXIOz0rlfY0g7o2pmZrXyxnI5ArKZZpJAFUhsit&#10;EujRiSNtyk5BqSBkZgR1Pr1FRaxu3oVhbz7/AC2+8zc49PWpLuM2KoAcHPStARRmRJhNh1wSD3FX&#10;Lm2s7uHcQWYDsec0c6uOCexmadfJcAoeJBxipDcRtdCFjuwOcdqoRsttOyn5WB7iszUdQe21OM2i&#10;75ZeNvrihwutDRPlvc3I/tltdnGWiJ4PtWxBKk6Ebeo5FYEerLIEVvlkYdK1NNmUHljz/eGKXLeJ&#10;G70M/wAU6TALBrpVwwOefSvKtSvGjZ/3zIOQFUkEiu4+JHi63t7KTToXDS5BkcH5VUdvcmvE7nWZ&#10;Ly7Y+VtZjwXOWPtitEpSjY9CjCMFd7m/c6i7RlVZghGDuOSfrVGC8VPknmjbB+UqMED3BrFuZ5lI&#10;L3DsM4U46H0qnJeBmaO6hWRD6cMD61Psuh2qt1OkdbueMy2d7DOB/ADtak03VLyH9zc2cu/JKyNG&#10;cj2rk3iKS+ZDcyR+zDH05Fa9nq97bJtk1EyjgANGcj8aHT0BVbs6FrvUWP2mO1BOcNJD82fYjtVn&#10;Sr2zvGCahZtEQeXjBBB9vSsFPEgUbiI7g55ycMfyqxZ69bXDco0DZ4yP61hKnLsdEZxfU9Gs7ER2&#10;BuLO9F1EOJFb70Y9x3pFykqvDcMYxjapPzIfrXHWV/dpOJVupMHpg8Gul0ubfEN2TyN23qM1z8ru&#10;b3TVjsoLqG6hRvuzqvK9nHv71meItPnvUWe3Zi8S48rHyle5+tTafbsfnUkqAGBB5HofeukgijZE&#10;nQqcjtXTRrzg0cdXDwkjzfSoV03VY7yNgu8+XIoPrXW6paxSJHafIfNO5GYc8dRTNc8PJNqUF1a5&#10;J8xfMVeMHPWtzUrWG6s3bzFjlUfIx4ya9B4jVNHlvCWug1a+k+06ebff8sHkuT09Rurm7i6sb5Zr&#10;W6jeGQMRvDZxW2LiMROo3yOMDCqTk+tcprFpNFqBk2shc5Azj9K6YVU1e5zOi4lC4uo4bsWayMP7&#10;ue4qW53oi7gW3dCKddLA7xtdW4Zv4ZM4KntW3a2P2iDH3jgFeOoqZV4oI0nc5DUkvbR1ktkVt46F&#10;sVcsmuZyqOvksSPmHr6V1tvoNvdwyQN5iZ+6MdD7Grvh7wPqlvdjzDHMjdDgqV9j2rGdaMloW6ck&#10;gsmaC1WGVd+VwDV60t7WSJmkXY/XOeldH/whd4sCNJk84CheR+PQ1Z03wztk/wBIkLFc5QDG4f41&#10;i3ZpjjSdrHCtp80Mg3R7o2bAYD9a1YLdhbuhDEY6V3xsLWSJIVg3BR12Yx9TTYLXT7UHzI1DAnGR&#10;n8aipNyZ1U1GHQ4E6ZLNEWRTs9AvSsHVPC8ksTIYllBI3ADk17LJbqF8yFIpARwoG0OKqtbwNsZr&#10;BTx821sEfX1qVOS2ZclFrY8P8SeABf2K2sLqksYDbSvB46Vka14Tay0O3tLW1w0rqjBV7+te/wB7&#10;Bpq2wuI7XzWB+4CQy/nTGNqlmFexjCk7t+KbqT2BRh2PnV/BN252DEjqmMFeR/8AWrp/DGlT6bPt&#10;uELDaAARxivUnvNJkuwHt4vM6IdnWoLtljAMlirx9D0x+dYzqN7s1jSiuhhR2FrdDaG2rjBVu5rm&#10;P+EeurG9lkjfl3LRndwfVTXdyfZ4906QxIRjOc857ZzU80OnmJPOLIx53K2VIP1rONRx0LlTjJGN&#10;pzM1urMhWQ9ciplhO9mfjPpVuKzhYu0V2VAPA4IFRfMrFeWz3XvUOfKweHU0WNOk2jaxDAH5c1Df&#10;2kc1yZsY7mgloWDPEzN1+df14rQikhuEBLBCOMEU3UMPqrOSaJllba3PPXvWF4tuDDab3ycdCPWu&#10;+uNPgi3MPlLfMD1X865a60qWSWUyBOvfkGmqiuQ8PI4OK6vrtQZGJZCVUA4PTiobSa5025jtruMz&#10;W9yxJDDI/CvQ7HT7WNipiVc8E7cgfSp20q1dD5gM2Puvgcfh2reOKhBkvBzaMjS7fTblHhSEInB2&#10;feC+4qUaC0E8W25T7ODx/wDWrQ0/Sore43W7Fnx0dsCr13byYUTK0WTtAHY/XvU1MXCT0GsDKxSm&#10;u284TGKIBFI3Y61mwXMcMsk1mhaNzkq3IBPb6Vbm098M8eHI5IJ5FRW0LpJyhCd/Ss1ibJpFxwDv&#10;dsoT6fbPBLeBmEz/ADMO2a4rVoZtzX01o80Sf8sDxvHevTI7WGaUxkeWB0zwM0ajp32iFoplyhG0&#10;OoBwKdPG+z3Cpl/Nqjw2FbObUyba3Zrb70kIbLKM+vrXuGj3ltP4Ot9OtrZ4oS7syuedxx1rA/4Q&#10;5Le7+0Q7QMbXTH3l9q29Ft4o0azaOd45QDg/wkfyFelQxMZe8edVwkovVFLSE0e387S1kaZhJ/qz&#10;8pXPoehxV+FpoSY4IWeNDg5zjn+dWriz0di1qGSO4PKF+GB9Qe9QWs0kNxLaSNskHO0nr/jW9ezj&#10;7pzKEohAqQ6iZlhw0o+fjKn86s61b20lurbo4lJ67cYqH7d+/jgnHl7jwWHH51W1ORUmXzrhXTIw&#10;AetccacmyozauPgtdwWOYLJHGOAgzu9+aLrwbpuvROJYIkDHADIAQB6fWoP7QmtrwQJtaInpnBAr&#10;bsdes43+eTG3nOO1TKTjoi3KL0kcnN8GbFVcaa6WpH3onOVcf0NZGnfDNLC+85zuw/f5h9Md69aO&#10;t6d5Jmiu0Lkcr6VWhvba6J8mOMlskuG6Gh1ZuOjLhRjc5ebwfGqGSyd4pMk7AOPoD2rW0jRYZCJL&#10;nz/MTHyyDqfX3q3HqQguWbcRHkbgf8KntdUkubkxNbsiD7sijgisuZtG3LZk0VtDG5XcevQdqkSH&#10;9+Ggcrg9z3ps9lHPcrcrKynGCB0+tOSJoZtwmA3dd33TU21AsIW88o20t7d6tqqhv3mDWawmgfdj&#10;5c5JHNTLdNgfJk96dknoMm1G1juICFKggZHvXneu3cFmkivhpPpk12V9dTzKVtZUUjqTztrlNd0+&#10;BIzcOY5pm4cv1b8KdgW55jr7rcZaS3LDuzPxz2Ark7gxjLKpUdhXVeKjcvKdyxQwocKkX3c/1rlr&#10;hQBjFdlDYmQlu3y56+1XLQ/N6D0qlE3loQv5mrVscgP1zXQiGbNooEZbgc8Vo6NJIl2EXGONw9Pe&#10;sSIkRjB9+a6Lw4gd0R4l3O3fqfc+wHatUYu52GmyNIYljmkWAPkBf+Wh711nhKaOfUAZo1jRl2qF&#10;4+Uf/XrE0LTxPcy3UrIEjUYjCkBEH9TXU6TbyzJK9vbqZzt4X7sY/uj+tUSnqd3pXz26XGGDwj5w&#10;K7vRR/owf+8Aa47S1jgto4Pmyw+dieuTXb6dH5dpGvXiklqD2LQqrqTILOTzFBXbyDVqqOs5+wuV&#10;BJHpVVPhZK3PM9ej0+eZo3jBHI56g1iR6dAuUSfyx7c1oeJow1w+11bJzj0Ncu155UhyzAr1968K&#10;re52QWheudKu/tC+S6uvc9Klk0+6VVBkRh7DmqkV8zHdFNlfc81bjvJMZLg+1Rdl8g9LVo3/ANYT&#10;9aJJY0YCQoSPWpILqOZtrZVqbc2MFw3NIl6bFG/gsbmM7okAbk4rPuLC1KANtA/hBXqKtT2M9ncb&#10;lO6JuoJ7U+ae2jh3XEBwo4IBJAqkiHLTYzJdC0yRBNHEqSH+MAc1qWccUEChpMkDjJ61yM3iRbXU&#10;j5drIIieN3II/pWl/wAJDFcIN0Sp244ok7MiEVLU3Tb2Vwwd7eNyp5+XmiXTNNkB8uFA3scGseK+&#10;cAyKcKO4NXNPunufn3qCR0qZN7mippdDC17wTHM7TWF0Vk67H6VxGuw67pchLXDKsft0NezJ83UD&#10;dVPXdIh1aweB0XzSp2kjr7U4Ve4pRcdYnig166uZFTJEgPLY4NdXoWqX00G1gAV4YnvXD31neaNq&#10;k8F1aTqgJCkJkVreGtahlY28gkDk9QMcfSuhwTWgU6vNud9pt2qSMJ7gbm6HPpXR2phkiBMme/Wv&#10;PFs0lm81mbb79avhry3CrbTFVxjJPFLkRtF6ao6XV7lF/cxMQw9DXP6i96Qfs7ZOMj1NNgtbiRxL&#10;Ldr5h/u9KdB5skwjkm2EZxitFBdDKS7mAmoXtpfYkY+hDdj3rdPiCb7OVj3Yxzjsas3mhQ3mGbcX&#10;HRs4qBtGkt4ipwyE9T2qvdI1SsYQ1We6mKIxXB610ulPdi2EzW/nIMkn3rJbw7eJMJIRlSc7sda6&#10;PS2eythEw+U9R70OdOOpMUZl/wCONXguFt9sVvEpAEap978am0+E6vL511buGLbtjmtRrG1vLlGl&#10;iGSw6ite5vbOAhWhjDgBQwFbUsUrO4nHuNENlb2UoG5CRgDtWXYWkIMjP+8VuGD96v38UUwTbMGb&#10;720NgVWu7YrCVhV2foFFZVpynoio78zKlx4f0W4nUq3kSk/KFbAP4VuyapDoGmyWmkWcst26BR5Y&#10;6euTWDcacLK0+0X8snnE5RB2FRWF4+1JIZWjJ4yRnBq6TlRVmyZPn0Wh5Z4t/t+8183eqTE4baFz&#10;wtaFjCILVQy7mP61ueKbH7bcC9uZvNTPQHHP0pNCS3WTzJFAVSNhbmipJyQUIKnFxL+jQ3VtZLPy&#10;Dztz29qkhjuppMzqT3yOlTX8y+UFilzv5AHeo4bm4VgsbDPuM1ha/Q0k1excjhuIDumbchPHHSrE&#10;Lxu3yucjtUXn5h2T7skdQKIPLiferBs9sVm0hrUvwztuwcnPGasyFiuFXd61Xs7kO2GVR71Ymc4+&#10;XAPasmx20EAZgQVG3HNRzSNHkoQQO3pTNzYJ5zS20kak/JyepoHbsQC9ZZBuQkD361L9si/iUn2q&#10;bEBXJQA9jVCdoWkO1efXsapRFqjQhvVVh5fP8qyfGizX2m/u2C4z0GeaMNyI9ykdxVG7+3YMasWU&#10;jpT5Lin70WmeRatpt4zyfaMldxywGCaj0bSLFgytNk9enSvYbTQhPD/pJAJ/zisDVNMs4dREThVO&#10;cMw6muqnWt7pj7NxszI0Gwi+1rEkW5fUGuh1G402yRIrlzGCRyRkCp4206zRzHCkZC4LAYz6GuXv&#10;2OrXDxFTsB4OOv8A9aun219BTvsW9WurMxMLSVZh2dGriL/WdSt3aCKPKE87ug/GtG7SS1maBSyx&#10;njgU+5jggtgzHfx82a1g00Q4t6mVb391eN5fl845Of6VFdoYgGOA3vUcerWdtP8ALCd/PIPOKuRa&#10;fca0hnt28uIDPI605y0KUW9UVbW63N5KoSeeQasQw+ZMPNdwhz92rWn+H7i3cmQZx0YDimzh4Lhl&#10;LBscYrkm+xpFrS5oaUbWNirSOWxxkVY8gS3TeXzjpWNFeKsoUqQ2RtwO9dbo2ns0HmzblZuc5x+F&#10;YykkuaxvFKSM6WwbdlmGe/apbW0jQ7mZjV3U7WWPiJ1P+93pNPt9se6bGfes1UVrjdNX0KklyI2K&#10;gfgaltQbhCW455FSXq2kaMMjcRkE9ateF2sZFw7DLd6jl5tRR5r8pDBYry7xqwz0IqtNaW807K67&#10;QDxxwK6S8hCIxiOQfSucubsQuQyfNn861pyaRM30ZaEU7Ri3Ta8a9MVpRabHJbfvpNox93uawZdU&#10;8ld0akMewrS0++aWAs4Kk9Aa0u2jL2buyPUGgs/kjyuOnPWtTRdagWAPcbQB1PoK5vVrWScsysR+&#10;NYWotPa2rRhX6YJ7E1LiOM3BXaO91XxFYzyKkLRt7Dr9aLTU7NsKWC54PfFeSaM0y3OJGIGe/v6V&#10;uX14IdkgZo16fjVqnYuM1a/c63xAt9xJay5B6YNTeGzecyXTENgkVV8L30F9EE35xjINbxMcLgHH&#10;SnzfZK9nyO9zh7do5I2mZ/nUA4pg8Tqs32aRVAxliemKyLe4lZXMK5wdprDnV/7QZpchSCK7IWlu&#10;cnTQ7zSNVZtQeaSQNubA+hrp7dlWYsed4zyelea6JDI8qpG+WA4NdloyXgKiaMj0PWqd+hkm76mr&#10;eqqR+Y52h+hqPS45vm8vJA+Y7euKeirOWjlzhOarJBIbnZbStGzdSGwKxnU5TdK6L129xM+6KMbC&#10;OR61Lp2hLe3UrnOwHAO3pRBeWOnuTMWlmXhSjcDPrTP+Egmt7W6W1A8yQfdb+lZR13Kk22Q3Xh/S&#10;bGczQMqS5+baa6zSNaaOxW3SQcDG0njNeaXV20rq7HymIOSWqxoEtxNJ5al2UNyRUOVpGdXlvzWP&#10;WItUZog2AGHDYP8AKm2c6y3bLt5649qydMkR7VZVbBBw2emfeqWq3lzb326BtvOR7Cs60ewQTlHU&#10;6i7mhuDLYSR+ahGMY4rznxXZy6WjywwK0OcY28rXVWOpbJDI4DM3Uk9K0zFZ6tazx3UG+NhjeOx9&#10;adCfI7GkZp6M8gih/tCDczEAn5ua9D1eOxtvC2mXMMS7xHtnI6v2rC0/w7N/b72EcLIivlDjgg9B&#10;XXweGVhnlt9SYx2rL3OBG/rk12Rg+a5zJtVO9jlNPuLqfZbWO6XfICXUcqPSuh8YfDv/AISCzglm&#10;upYZgSR5aAnntzVmHWPC/gvTvs62NxdXCtyIV3AjP3sn+lUdV+JY1Bo4NNvFtdx+4q/MB3yTW0W4&#10;6lRT5m5MyZvhD4beFW1vUzbLDhpppZAox/WrMnhn9nW1slhuPG9pKw4Zo4nYj64HFRavd6PqkS2t&#10;7DMsvXJlyGP41wPjDwdH+8msrfYeqso4NVFpilhoyWh6pdaL8N9PtEn8I+J4LqErygViM/U9KyLW&#10;8jkdhDKrn1BrxrwzY39nLPC0bLE3PU8H6Vbtb7UINfS3aR1i6D61hXo82qHSn7ONrbHrlncSQ3m1&#10;pP3cmM7ua2reZI5jKpMingqo/lXLaTEmoQhZyFzwGzWva2PkR+WtxkDOPpXClqdkXfY2Lu4tWuI5&#10;A6w5OSOnavLtSb7X47YvMC28jdn+GrnjjVJrO8gt5H27ujA4yPWuYuZ2/tOO4QAk43Ed66NeXUK7&#10;tBx6nrWj28h3IzA5XjnIqrp0rLqE6E4dSQD3x/hWR4d1y9juI45Ii8Ui/eHbFbxtDJZz3UP+t+8D&#10;3zXntcu5zxty2Lll59wsgkYAjJVgetERubfZI2A/PHak8PwS/Y/OlY+Z1ZPfvW6lrDcBV3YDetZ9&#10;TWLT3Mm21T7TiTaOTwfpViCPznkUNhsArUk2irawv5Z75HHY021s5I51lRsggA+1Fi3e2poJeNEq&#10;o5Kn61obBdWEg3bjtrntTSUfKQAD0OeKv6JcPsMbNwB+dNrqDai0edarYajY6vIbjHksflJ6kUyV&#10;AT5qcgD5lP8AOu/8T6e1wkcn3lX9K4u8hWO5/csDxyPQ16dB3iZyXvXF0+aN2kh80+RjKg/wn0FR&#10;WfmWdjdmNlWTB2N0PWqtmGhz5i/ePSrbwMU3qdynqDzXQmRvozNt4rnyv325ucjParWnLNJebVbh&#10;FO4Zx+VR/aHWYqygxdPpWhbpBcRlbfgng46/SkybdDRspYbmBdwIbnrVXUbFFid1OT3GKg0+xv8A&#10;z2S3BJzyOgFdPpejzbl+2Kvzc4zmspV4werD2vLoeX6t4bsdQDI0IVycBlGCDXG6toF9ochEhaSL&#10;qrAdvcV9I3HhSwuH81YsN7cc1k+IfC0TQkNEZEx3FKGLhN2Cyk9jyfwbqMawi1nkwT90nt7V2Flf&#10;xwwvCXABGQx7Vjal4O+zs09sGUdQo6Vy9jrAttW+zah8ihyDg9aipS1vEhQ5FqetaHrlmkbQ3T4D&#10;fdPvVxL6LzDNbZOOMHjNeePdWsdwklrLlAQfWuhsdSSQHcRGMZ3VzSiaKS2O0trgXFjLOImLIuSo&#10;6mofDuqrcRStCD5kZw4J9al0SRGsFkjKnd1xWPJYy/22bq0bZk/vFHR6zUVZmy1hc7ELbSgebGhY&#10;jgkVyvjnRLsSwXentsIcFyo6Ct+2ZlUKgPHXNSXF4BD5M3OfUVdJNMT1TRkabYW915eZis0fKsO9&#10;R+Imm0y0aV2UAg4JPFbC2diENzG3kui5JzxXm3xE1G71SIW0cjRWxfZGc/fPdj6ACteUrD02nqeZ&#10;eL9btr68kw7oqN1PIf3zXMX22FVdb1cOMhQpDU7xLdQrMbOzIaGInMv99u/4VkK0Msn+kSOD2KjN&#10;dMYWRvKpdnQaPrdnJGdNvkkZJT/reBhuxPpVu8jt1PkzSCVUyFkQZJX6jrXLGKDcR9oKnqu6M4NW&#10;bKWNojb/AGiOMZyrYOM/0rOdPW6NIVbaSNgQQMp/fspH3dxyP/rVFPp0k0RZJEDKO7EZ+lU4tN1J&#10;s7THcKehWUc1IYb+O2wY3UjjJbNRytbM0VRPoVxYahu5t5CPVealjN1GQY/NVx7GkX7apH77bt9G&#10;yauLc3rgBrlmXHt1q22SrFyw1W5tdrXEaeUx+ZWHA9a77wnqVlMgeORVlxjDtgMK4HTp7zzNqyhs&#10;/e3AEfjXW6bbXLxApanaewHy5rkrQjc6qM5HZtqckDgrJmLO5QTjFdBp2sjKwxsWV1BHGPwrkLDT&#10;rTyV+1XdrEMbvLZwzDPpVy3MSXlvahlSVM7XXowriq6HdTfMdB/alxbzSYkyFPc5pthdz3MwaZyc&#10;8qp+6B/jWPq90/mRxlcBVBLKPvc/zrStPLeCJ1Pl7xlfpUKcrIt00a7XJY4VcMON3+FUbq1mv5sH&#10;ezId2ec1oaXCrzq7SoSo+7jIJHtW0NR0y1PkzMiN3x710U6srHHUpRvocpe+Fr+/Btx5ka7d0cvA&#10;JNdL4R8Nz6Va79TvFYAYCofmz/SnnxNo8S+W13sjHVnGSp9APSuT1bxxAzTwWomUHIZ9o6fWuiN5&#10;I45Ukndnq9lf6Jasq3KIrjo7AZP1rZTVLezuYo/Mj8u4GYtp4Y+xH8q+bYtcYzsRdytEx4Dtn9fW&#10;u68PzFpIDELl0kKssjsMRn/PWsqja2KUIs9ygv4b628mGT6q/WqRjubW8J8yOaArgZGHQ/1FZFrd&#10;wygPcSJE3c7eGI9CKpX+v2sF8lvayCWVupAyPz7UlN2JUDp7aNGu2mljJX03EDPritAeV5TNHEjD&#10;HB281z0OqSGINFIjjrtarkWqbzsZVTI5QNgH3pqYOLQ+6vLO4+W6UDaPlEZKkfjUZuLQuohSZZF+&#10;6wyRj3q/5cRiT97C0OMgbuQKbO8ce3yp0HZUVRyK0S63IujE1Rb03DSWsJbpj5hg1nzSXc6sZFly&#10;BypAz+FdXcw/6OZ4CY5ep3cj8qy7lruJ98nzO5GcJtQ/T3pOxcWzjL+xvlHm2wLEgnYybW/A1nQP&#10;rSWjyXFlPar0ZSdyNjpXo77UfzmjlYY5jVsVBfx+ZasZLdyjjARgAV/GsZRizeNRo8ziEby52A7m&#10;yxBIP4U6K6jWd4ImM2F4Qjdx9K6i6sYbeBVOYsEgIoD5PsR2rKeC3F0bmMpLtGMMuPr71m4cpsqi&#10;l0GRyQzRLCrrAWX7u3GPcVHEr2kZhml3IPuuF5I9xUMdpEbtpYWlhXBIj3bih79e1WZ/IOnqWd28&#10;octtyfYnFZtX3NIstjXLcxqm07VA5Iwc/j/KpRLbTFJmdYnbHRcKfXpXKalJGw2bi3HBQna31FV0&#10;3NAEt5ZIWB5w3BH+FShuKO8kG2DzIJEkC8Fducj1rCvZFkb5U4UgOOw9s+tZ+kX99bStE1zHOpGA&#10;hHX6GrWsQyyp50JVJCMYJ/Q1DuaRVtzLnu9PknK/ablGzjypDnB9uwq5pt/Z/wCpkXauQG3nB/Ai&#10;sS5s7iWNm1DTXZ1/5ajkgexFVkvUjvIvLvQvzbSuzcT9QapRVglY7C5mtEkUSRKsbE7XByBU0txH&#10;LCvSWPndjIwOxH+eaxZb7TLWAmbUo5WJ2+UYym7vwecGrukappTy4junkIXLRTrtbHsR1qXGwrkF&#10;/byk+ZbtnA+8TwRWfHeTKrxtG4kHUbc5x2rpFk06Pd5coeA9s/d9h61VvLe2tZBdxFyo6bVJb6YF&#10;S7FxZkadqEd5bCSJcbCQ4Y5NWluDFKrt80Djru49/wAq19GTTI/MntJ4IJ5cGSKcDy5PX6ZrOn09&#10;ZNTljitUhVyW2I+5T9BS5E0NT12NAxx3G3yW3kjKqGwfqKis/wDR7snaWbB3R9CR3qqttcWyv+7D&#10;p0UFsHNOsDJOQr27rOTweSC3YZoi5R2FKMZLUtS2tnfS/OqPu5UEYK0+506GWJY5grqn3CfvKPTP&#10;pUaTWFxIbe6zZ3yja8Ui7T+B7+tTWKCOR7dp1YfeUs+eK6oYipE5Z4WlIzdT0eSHTjKVN2ikYUj5&#10;sHv+FcN4naOOSN1RkCttCsOM161bi6AZAPNQjO0HgfSsy90y1nmKzWwDDkAjH/666KOMf2jkrYCL&#10;1ieXRW+oi0juEaRmYkjHOK37FhFA63SZUr2rr20WH+zkSJlURybtoHVfSsm80uRomVQAuehrV1oy&#10;Zw1cE7mXZwfaFdbeJ/k5I9BUFjcX32/yZRsA7gYFdBbWdwli0/3JV42r3HrmscbpLlj2AP8A+usJ&#10;zS2NKOHkmjfdUNpHIo3kgBmHTNWbWZltGUruw3y89Ky9PmaaB4ImwxQOB7g1q2kiMnluOlTSmbVY&#10;WZZiuGhYsuTvXBU9KntpXulbKgEdhVSUR7QQ+GHrRYtGpZvtRDH7oA4rd66mFug2OS4tb8r8wAPz&#10;ZPUVpNIrKGQYGKd9jjm2PMpJ6Eg85pslrPG/7tg0fpnmldWEU7i4hWHKpucDGFrivE995DM6wI0p&#10;UjdIchffFdXql5HYO7iBPM9PU15j4rnu76V7mRvKQdAOMj0FOOrBI47X71pJSzyHjhQB2rC8wsTk&#10;8H1q5qjHzCnmHHUKexrPT5ZBxwK9CmrIiTJVjBcFgevrWpCqrGBGuTnp3qrEQz5x0FWF3EMd2K0u&#10;Q0aVtbSsokxjaQSMZrZ0UyR3kG1vLG753x0FY9jHJ5a7WJPUknitWwaRVDSqzZPRepq0zJrU77Qb&#10;ia4vfJUsYg2Tt/j9jXpPheHdbSTMfLidtoGcEnPP4V574Tt5DEk+DvCgsPQntXd6FeLK8kbN+4iX&#10;CRlec9z71XMS4nfaJDHcSGZZtxUAKvVcCuxhK7FA7AVyHg1gtjHJIoDM7cH0rrocH516GmtxMlrP&#10;1w/6IVDEHqK0K5/xdKsUKtg7gOOeKKztEmO55z4jcy3HzYEgOCRwCK46/ti0u5Wzz/F2rrtaZbmU&#10;FZI93Yqc1zOowOszR+YAfWvEm9TshsZEkM6sPQdx2q7DeiIhZNxfjOKimzGu5nzzzUCzBmyq5xxm&#10;p0NUb9vMsvzIxwDyKna6dGGOvpWRYy7HDbsZqeS5wxBwR+tIUo2L63zs2WAx7VMZUdcuoAPWsj7R&#10;F93cwPsKq3MkzAbJQAOQaViCxrekw3Y8y3VN6/7PWuV1axkjgIZNrAcbeK6ixvJBxJge/rT7+SFo&#10;SZVU++OtVGWuoOC3RxGkX9xEptyHk3dMjtXS6NKVjCbdrDrmmxx27oZI4UUDnIFW7J7d1Ifcrdjj&#10;rRNphr3NVGLQhycGrELsSjbj9KoRuq4OCc9ialUqGYrkBvQ8CsGHNqXNYsbXVLdi0EfmgZViP514&#10;34r0l7C+NxbxLDKpwdq/eFevQXxjfy2YficVneKdIj1Wyd4VHm4OMDlqKdXkZMknqeeabdSNaYmY&#10;CRe3rVpsXViZRKy7eoJxmubmt9Rtb8wTLIgBIBI4PNdTp2kx3NsVe8IJHOOP0rrjNDjPnV0UF1Fo&#10;E/czBsDgelaul6tayIjSj95nk4p0Hg60uNqyTsXzwVOOa17Lw3DppxPtYY9KvnSHFy6kM+uRWqjD&#10;FgRkYFMGvxTjndnPC4p+peGoruTMU2wdRzUFr4ZmgHzTK47EZqW4sluUnZk1h4jiEmzy8c9G6ipt&#10;V1JZZh9nhHud3esl9N+y3PmF9rgHAqnd3XkDcyZdupU9qz5FfQdrI6K11qOADzoDvX7oHOaZJqTX&#10;DCR8DnkEVyX9oLGxeecRqORvojuL/UY/9DXbGejMMZ9605WtEZ7m1qHiGOylAVVJPA74962tE1i5&#10;vUX7LC29f+WkikL+dcbZ6GRPuvnZ5uuOq13+jSLDZrG3y4X5QPWt48sdwV2iSWwa6Jkv5vOcnOC2&#10;cfSua8YK1nbFbRhET6VV1rxK9vfyQZJHZgap3OpPexrsOWHqM1UoTk7mS5WnYu/DVIbhJ11KFJpQ&#10;2UeTkn/GtDxHbtFIvkQKV/2Bj9KxLC+ureWO6jto8xEbgAdrDv8AjXUx6hFfnzIgofblYyckVc+Z&#10;xKurJHOW8d1LKT5IAHXJ6VbRWjmAIAx1+tdFp1nGyHcoyTlvXNOvdFhZTLk8c8VyTrWfKacrtcx4&#10;2IAcn8Kjmxncn5VHcXVvHK0S5+XimRebKd0eMdcGp+IppW0NSyQKQ3T1q+JDs/eAYHesy1eXywqr&#10;k/SraSSCLEoINZtCuSzyKg9R7VUiuo/Nxx61i6trXkyNGqsxHTA61g2ep3s95zDIqA8nH9K0jTbG&#10;qivY7w3cEjBQxVvQ9DUkxhSLdtB47VjWskZCyck9qsSTvMu2PaFI71TRTZEb53OBlB71FPrNrbIy&#10;Oyl8dcVQvtVa1PlTRI4ycYNc3qs1ncsd7hG9qcYmDmyxrniowkmGZ8+i+tctJ4onub9ZHLSv0CP/&#10;AI1K4hW2aCNDI27jAzVzwv4NubjUft0+1Yx8yj3rWMIR95krmbNrQLOe/ZJr+RiMghF4XH0rupdD&#10;s5tMAs4Akg5z61W06wWDy4xHx2/rXT2sKpF8sg57VyyrXZ0JRs1Y8W8U6TeW92BsJOentWDrOnX3&#10;2EsVYN3X2r3bWtEhvYy/l/N1FcZr2jkHajNtK4IxxW9CvyxsznlTsrHjmlaaZZnLRGRkYZB4wK9D&#10;0hYrGHZtHQfhVf8A4R8RO0yykMfQ9R700riVYWLM3sOK2nXUlY0p+4i1qWrtF+72gxnPbn6VX0+C&#10;HVJiscCbyeeOtblnoMFzb5mYMSOgHT2rc8PabBp8hCxrtxnkVm5qw403za7GFb+C4YJ0umOW4xgd&#10;K2722gjtBGxdT/Cc811DeXJEGUdR0Fcl4pllMYiVG5OMrWSd9zW6grI5uaJkl3CYkZ+72qxJMPLE&#10;flkg/wB2qcOi6tcTj7RMwQncrDrj3rsNF0OKII0p8xx1LClJIuDSVzjbjT5rz5VVueh9KtaP4bvo&#10;pQ20gehNeleTapGN0KDHcDFSwpay/wAShu1Sm1sZ7yuYtloNx9jO592RyMfyrkfEOiskxJYZH3SO&#10;oFerQRqvAbGe2awvEulJMd55x6VKk09Qnq0eaDTpgo4zgjqKvQ2U02NmBjgVvC0fyzGvIz6VU1CG&#10;aw/fBQT3rVVDaVkjPmtriH/WRnNUruJJlKtGCcYJrUsdWW7bybpvn5xnpTzbLLMfL2k9/eqckZK0&#10;tDj7jSYIhuGNw5rlvFE08UiRhTgkAc9c16heWLEMqx8d/aue1jw3Nd9fkA745/CqpztLVkVaLtoU&#10;/Bv2aztwWuAkpI4HQV1OoW91LaNNbzgvjqP8K5m38PXFtGDGp655rZ8Pz3KfuWUgBuM1c5Ju6NeV&#10;TVmcdo115sTkLjqPrUTNHPNtZd3PWs+6uH02z2hSCeAaq2WoT3BP2WMM23O3HT3rSFOTd0ed8KN6&#10;BZobljEGjAHynFdRpPiS3trdEvvMaVT94Vj6D5seltcXjRiQnBXdk59hVTUZ7eEqzDJJrrUWKMbu&#10;53TTyTiOWFf3cvU56A064kEOmvaxRl7pmJVj0SsjwbrtrI4smYcLuXiuiuFL27zW6KT2JrNtX1NY&#10;Su9TlLhJIyweUST5G5T1+tNjuNs7BmIcY7Vo29jG128skiq+Pmz1xVO9t4vMWSNgc8HNTLa43FvV&#10;EbWLXUm4EEd+a1tJWSxZgh+XuPU1W059kxXt3NW5UM1yY1bA/ixXMpt7h7Pmd2XJNTuluI/LGBI2&#10;MA4FW57xZFkh3KJccEnG01zur3DWSxpG/IO4NnkEU/SL1bib7RPmVx/E/OapJtBNcsjpY5FjESSf&#10;fyAwHJNdnpMEsMe+JWWH+6fu/wD1q87gtmazn1G3kT/RZAQmeMZ5/rXfw69amxS6E6qNgO31NN07&#10;yRi78xoX91DaTqsSZlwDnoEzWRd3i6jHIs1wZQc4XOaxNX8R2q3KiaZQJD071XtfIN4JtPmY28mc&#10;qT3roU1FWTLlZbGvqVnDHpttPFGGlIwjk/dHpXn3iKbT1mS51Kx8qVXx9ogO1h9ccGvQ9ctyuiRv&#10;bSHekZ2KD68muKuNKtdW0OO4vLjDjKyA/eJ9MVve8bspK8OXudFJodndaTb3lrcicOoYE9x36U3Q&#10;XkXVksphDPatneGOcD61kaObnT5rf7KxFvFHtZc/nj2NaOmLHNrazJF8kmdwXjJrF1ElZ7mVpRj5&#10;onn0K1ku3ls5E2lseX2P41yPjfwvLaxfbIIec8leQK75LnTYdR+zwMhmPyuu75VHrWrpul6lfQzi&#10;aSG4hzhACBgU1Nx3NVJOVn1PI/Bd9JPBmSQhY2K49xWlr/iea0uFhtVy23k54qxrGk2uk63MkahC&#10;zE4TpmvP/FtzqkFzK5T5M9QvAoVOL6FwhKne5S1y+1XVb6XzSXdG3ADjA7Vbs5nuHSJ42WQD86yt&#10;L0/VCk2pmN2Qj5m7kVVttXm+1DzNqLnbuHaipD3TGUm3zM9E0vVXht/L3KWiP3VGTXY+GteR1WKZ&#10;WAbjkY7Vw3g+xjhv0umkJjbBJ6/hXodzZWskRuLVEwg5wK8upyphCTmzT028PmfZtytuPzHGCBWp&#10;BcSecSIwBGScD071haTG32NLhyQwO081sRyj76v84GM+orA3i7mvHdJNCcDcAucGs0alFGdpjIAP&#10;J7AVbsY4pMx8ksMqc965nWbO7W9MUUhZSckHqPUVrCCaZq9YnTho7iDep3AHctQ2XkvMyoSh64zx&#10;WAl1cWFyinc6MuWIPArobVh8soK4JyQO9Q00ZPXQb4juntrAiHk45GM5rz+5uk3syKwfHII4/CvS&#10;7wW80eHA2EYGTXnPioR2uttAi5HHI6c13YVpoqSdjKW+jUkzyEe/anW2sWlxOtrBdKHbpzwTUWt2&#10;EMtiVKmPI/OuY0nSYLe4RuXw2QfQV2NK1zCd4q6OuuYbk3IR4Wjbd26V1Wh6FvCzSfuyD0HAPvWB&#10;Hqlv5MYf76YAZuf8iuo0DWN1t5MjhgTwwFcGIrvaJHK5NXN60hjtXDbBx1P9a0XmiMfmrhv92sIT&#10;q6HbJ8xPc1Pau4+Utx6VwOLe5uoJGvY6gs0jRBcEVNJMTIsXkq0bdST0/CsESLE5kUjdzzU1reO7&#10;HzPrkmnydjRR1NGfTLWRcbAAfavO/FPwttrzUvtkL/K3LLiu++1s21d2QOlSRXa9GbI+tXGpUhsy&#10;pU1JWZ87+I9HufD+sJA6uIGPBx05ruNH0221LTY41ZoxgfOOv416D4h0my1rT2S4gDvt+U9DmuF0&#10;6x1DQTJBIu6HPyE8mtlV50cs6XJJNbC6PqC6Pf8A9mTmQNuwrfw49668R7SJogFcfMOeGrz/AMVa&#10;3Z2xhaeHbOxwDj1710tpcNJZ2bRylyuHXB4NOSux3UHbodNYTI90jsCrgE4pviFW2JcRRh06FenN&#10;ULq4XyxKgxOOR6Gq/iHXI7XSFL5DsMsPSiGktDSGo+7/AOPb58xo3UZ6/WvLfizfQrHDZWcrecQd&#10;p9B3rUvfGkl7bm0jtZVdeN27hq47xFaz3F0Z5WOSuTnnHsK2ULO5rSmjzy5tWW2FwykRMxCnHDEd&#10;cVkzlt2BXWawnm2qFyFigGyCMD16muakXB+7muyDuRMigLlfm3EVftLF5QGUHmnabb+a28/dB79q&#10;6jTVGxgowBxnsT6U5GXNrYzLXTMOqJveQ/wryf0rr4fBd61us0lvOkuAQB2+tdL8MtLsUnk1W+tT&#10;dmH/AFVug5kPpXV3GmahrN4r6hcLp8Dn5bW2JLY9C55rjqTSZ0Um3r0PCtfs57XUZFugiycbgkYX&#10;H4VniPzGGwkg9BnJ/Kvddf8AAelbfLe1cJgfvclmH4mvMfEenR6DfmK1RSnVXKbW/Gp577HYrPZl&#10;TT9JvAA0dm64GSzfz+ldFpemBHVri6ugrHlVyyE+hHasrStY1RpAuftCddpHAFaw1eW3L+VtR25M&#10;YX5Qf89655czZ0U+XdHRxW+mxhZGtkYqeHlOePTnqKz7m+CToG+TnCY/TFctqGuXE7HeJC56ZHH4&#10;e1QQz3TAyyJJlCMZwRU+wbRo8Qo6I9RmuhK9uzBNzKNz7ep963bVtNQYvUmRMAhlAPPrj0rzvw/f&#10;6rPFGYoh5DcHceMZ5/Kt+8vvKUCZ8lRgLngViqTTNFV5kb8+ueVau0UcSBCQrn759xjtXF3moTGY&#10;+bLKx7MR1/Gs/U9ZuB8qIsaMeqnpVrRtSsryJrO9eFWPO88MB7dj9K64QSWxyVKjuWLSK8vtkcRM&#10;iuxAJP8AOjVdF1W0TM0BRG43Z4Na2m6a1uTe2epRPD3jHUn3HatnVtTju9FEMmxLgdy2VI9CO31p&#10;Kok7IlRctzkdFWK0mMhnglXjO3nHrnNd74b1uxO23F0zkn7mAAPyrym6lnjvBbrK0QJySqcOK7rw&#10;XY2qeWZLQRgg7ZgOd3p9KdSF1cy5uWVj0uBfMH7i+JU4ZFA+6famzW8Et1/p2/I5JUbc/gKzpTfL&#10;GCFghOQMRtyB6irg1mSVRbsHnSP7rum3cc4+prmUbG3MzasYdPQCayl84A5VfN5B9x61f36kzK0W&#10;37MRyCvIb1zWXpl7ZW6mdESOUcuBGcZHvSyeLnWFporObHVtmCD71NhJtm5Yy6hbyB/tDFG+9tjx&#10;/wDrqd77zP3zukgj4B2la5abxI82nvJCJA6kYXGMfjUOkQ69q0BmW5ghj5+Rm/eZ9xQnJ7D5Vuzq&#10;ZrlJjvVmX/Z34H5VJBq8OBFcSggdNrZx+dcfdebEDHMDLJHhn8t8ZH9KzLrVLKWUqI1QgdxuI9ea&#10;mTmjSMUz0O5uM5dG+991u4rC1nxE8IZdzQOvGWIANcu2szWcKTNJceR/tRkr+FV5fElhfSSJDAnm&#10;OAGTqD+dF31KUbHTTXt49lutdRmjkPzBm27ayJJNQEG4zxlt3DNtYe/Ssy32Et5ylQBgbWJ2n6VP&#10;DZuQWtbx5MHLoMDP+NS2WkNaO7eZGZ83GCTtPDj09qsLqFzFLFG+nskcmQQ5wM496lt7xo1MfkIV&#10;PRmTGfp3p0ur3EcZiWAy8f6sANgegz0pNlJCyRwyqHjt41Yn5Vxkg+orL+yxqW2zH5v4SB1pbzUG&#10;mCGXTxGV+6enHccVn3IskTz3uZAxBDBSQR6fU1OrLt3Hy2b21z9sY2jxM2RH5hVge+RUena5Nbsx&#10;azLruK5VtwC+4NZUwhvYmULIWXlWd8Z/Co9Hs5Wlx5Z3g8Oc7T+FPluHMdi+pWt1HDLFD5ZH3SPl&#10;ZT6ccGqk8c/nr9oDiFudxwQT7Y5BqbTYZo7TyJLNUUgugY/ePt3FWrWaVDtktpkc/ekLblI9BSWh&#10;Kuc7d+H7TUJpJIbu4KMPlBcBcjt0quug3VrMkkck6SIcgSLyPcMOK7ZYrW6UiSNVfPBYEZHsRUse&#10;m2yKZIGlxjlN2cfgeopuYXOKAv7df36jcxyzxjiT6jtWzp19M4TdAIkJIAcZ2+hrfmsbSSMr8p7F&#10;S3H+IrF1TRpoQpVnhTpgncoHpxWbaZpGReltEuLVo3WKORjvX5fkz/TNZwXUbZ0bynH93bhh19ua&#10;s28U0FqZfOWYJywBJ4+lXXuIT5BhMUqP98M23afTnvS6ajvqSaPNb6hDNHK0kMp+UBgeGFLLHNFe&#10;xN9oSNgcsrcB/c1Ra8itbrctxtQHEiNzgGrst8iuom2tE/3CRgj0NZttFJGhrz6NdWEbavpkc80Y&#10;3R+U4Ofoeo+lYkll4L1CEhjrGmPgMJst8p+pFWHt7ie6V413QY5lXBYD3FJDqvlzT2yamkkYIypT&#10;cP8AgQPStYyZPLYbaae0Dqtl4qtJcjERlUq2ewJHFTS3+q2NqP7Y09ZcEgSxEOB78dqzrySwiSWX&#10;7REN4+ZHX7rezVDFqmnWksLi+gWTptZiQ+f0poVzpBc6ZJbBoGSNpY+cNkK3biqVvGWgb5gX7jIw&#10;foaoPHZXIkt5h9muUG6Nk4Xaec+4qpqEerWugSTWvluYT5jqjZYKDyQO9UmxWTRs27SNE8Sp8wUg&#10;muc1C0FrA8zE7sYx6mtvwjq0WtK0zSorsgHpn0q5qdrExTzEDlWGe341m5F8iOe02FY7SOQ8OwAb&#10;jtWvbhI9xC4BAPsKz9ZiZVZoQxiXBA7byf5VFZs+0CWR3Pv0/Cp53EiVBSVzYNvm3Zs55OOe9YRi&#10;1P7QVb93HnIPStrT5IGkKMQMnrUd5iKcgkEDoc5rqhX01PNqYd30LGm3rrD9jucsCPkkBwc1dZpo&#10;0Efm7gO564rHWPz3yxGFweuPyqxLG0cW7dvH+0ePzrTnTM3TaMzXVEzCOGNgoB3uzZ59a8p8SajN&#10;BLKtu0IIYhWc7se+K7bxPdTTI8Uc6QwKCzyFSf0ryrW7+ONnjhbe2MNKwxu+g7VtSV2K1kc5eSM0&#10;pbzGbLZJPBqzZ/N1PHrWbLMJHK9/1q1ZF1wD0OMDFeitjm8zYQBfTdjgGr1krJHk9S35VSgdUA43&#10;MTxjr+FacLmOAPdFlBPCjlmNOwFy2t2C+YMjJ6k5zWxpVrIWDuVI6Absk/h2qS2Q29snmKryHBWJ&#10;x93Pc++K6LR47TcbqWIsqYxsA5fsKuJkzodFmk09o7EIQxjzKSMfMR0/Kuu02yCwI3z/ADusj4PI&#10;H92uW06dG1IzXMbSzPhm4+VQONox3r0FYJNvlriOdjy+eAvb8aaRLZ1Fm0i+WY/ljZQQmPu11Onu&#10;zRnd26GubsIjMieWCTGFXOfvY711NqAIhjFUtxPYlPSuQ+IEm223KRuUYIIyCK689K5Lx3bm5sZf&#10;s8iiReoPrSxDtEmKueXW0ZSciMACT5uag1m3eOQOG+8PmzVxdFuEuPMaWVm7Iei/j3qxf2/mWmyb&#10;KnufSvCqSvLQ6aexy9xErRjepx/OsmM+XcMu9gN3AxxW1c280IUF92DjA9PWrVlpMF4G+fa68EEU&#10;9EjRy1MmAbiDnAFPEy+ay9h3rof+EdeEB1BdPY81lanZtaOC8ZUN3IoQ3K5myLiQsrEZ55NSQ5dT&#10;ltx745qaCOO5TYQARyGFVDDJaTF1Y+vHeqIe9yXDI/3uPQ1Q8Q3UsVk7rncOx6GrYvLWWQbj8wOG&#10;U1Ykjt7+BrWMBgR8y+1Q4tDvdHIaFq923mwTR+WF5BP8X0rc0ybzLjJbccHpUh8OyrlVjYuOncEV&#10;Vh86xu9v2Yle+eMU20ZxburmvNHcSKjRuCu7nB6Vo2wZYVyuPWslLhVG5ZB7qTzV9Zv9H8zORtzW&#10;U2maEd9DNv8ANX5lP6Vd0XUI93kykKR/OoLC/jd/LkAx69aqSQKupMAygZ+XbWM46EbLQ2PEOm29&#10;9bF1iQsB1A5ryTxHJc6TeBQzqrNgHsa9ms5ERACcqf51x/xL07zrFpreNX5JG4ZGarD1LSszCqnD&#10;3kY/hbXFMSlZRuDjO48iumOopeyuolHynpjjNeNaTY6ohzJKkZMgHsBXTWy3sMxkS6BYnqODXbKN&#10;tjrpz54pnoAk+XcJFDA4HvTpp5yn3wBjsOK4qC/voJ8TFtvZs8Gte21eI/u5C249h3qGnclyd7F6&#10;a3+0wu8rEYU/N6CuYvLUrIi28gmXOCc5rqXuYGs2Cy7XIOQQeR6VX0+2t2dfmGc56VSdmNxMe38P&#10;aXJMkt2zgg52ucgGtj7ItshFrGSi9MDpU8+nbZvOFwWHZcdKsW+wIGjZ94OGUjj60+Z3BWM61jfz&#10;N0q7fw61LqkjRWpbYQAOvpVy5kZmC/KB6Gq+pRXt1A0ZaNkI52rjNbwV2ZSWjPL9Xu9+pDac4JzU&#10;0D3cMwkiDAdee34Vpz6SlrLNM8eT2JP8qzjcuH27QB/er0lbl1OeGiNyx1e9lXZcSqUxjYsYAP5V&#10;sWVnGXVoo5InGMFXIzVDwra20kQkkyzE9COD+NdZDbKRmNMfj1rzq02n7rOlU7q7LNjHJCo+bJ78&#10;5rVjkUptYdRyDWTGLiFwCrbMdxV6KVSoJzntkYrz5KTldm1tDmfEmjrFK1zGh59Olc2dUNtISyng&#10;8CvUZljmj2PyD+dea+M7C5guC62+Eb7uRkVvRlrZnNUvT22N/wAL3v2sBl5BPbtWn4lm+z2DukKu&#10;+04GcYrm/BEDxsGMg5647V2s9jb38O2b72Op6GtZRjcqSbjoeZ2139rnHmRhWz3ro7OyiAZk2s5H&#10;U1p3fgazkXzbWYq/oTxWDf2Wo6JKFCu4z9ap6r3RQfKrSRPdgqNskWz0INVrw3UcQEChMDk9au2l&#10;19oCSXK5B/h/xqr4iP2fT5po2G1fmI3c1D3symramfeWMU9mZpFUS4615x4l3R3m1WOFGcit2fV9&#10;QVP3oZYZV3R85zXKaheie+3MQ3QfSuqnBp6nNNptWOo8HQK7hpFBkUjg9K9D+0xW1viOPBx0HavK&#10;9O1SWx8qSMAgdj3rprHxIt3MsZRVGMHnvXPWi29Dti48lludZZ65O8y+ZCFAPTvXS2GpW0yBSNrd&#10;RxiuNgliEkbMy/MOKvNcbId8OCueTiuZpFq/KdGutW0blXmAxkNntWVqmr2UxkigRHbHLegqrNGb&#10;iyafZyR1xVO002BAXmkfJHQHpWyimiXduxlzK8shaFQGQcZHWsVLG5juzMzDrziutm8m3P7obieu&#10;RzVCaGSU+Ylq6rzxiri4pGfK7kthcBUC7uc8DFXbe43z+W7hR6eprkbuWaG5KMCAevbini4KDcrk&#10;fjmnK1i4S5j0qGaEQqu7jHNLG1vMxUlG3Edcda4aw1YphZXIbqOetLcX0zsXhYqPfmsHc0k1Y6bW&#10;XaEkJsVSeNtc/c6zJbkLuB+hrkta1i884BpX79DUSy3E0KuGDAjgmtIwbWpz8172PSdMv/t1mNzE&#10;HHOD39KfDFJbXBdJmKnna1cl4aumgj2zSEENx711EE7OuSynHTJ60NOJTtozYjkcsshdq1fOt5Lc&#10;KzDOPzrkpL4wq3y9PeobTVklfarHPuelZtXHHRnU/Z0kfdlGqvrelx3MJ2qQ2PXvVbT7ja+d3GM8&#10;1vxSJNHtByQOai1i5tuNkeX3Hh/ZelpZNi5+Yniuj07QbM26mG6+b86PHdnc+SZbdedvTFc94bfW&#10;LbMktu5w3A7V0xiprQzhXXwtHWjw27MGMqPxxjsaiu9BCKSSx9cdqmttWmZhG0bxjGT1qz/a8ZG1&#10;+c9zSdG2pUqyZjnS42Q8EHHXNVV0Py/3iFVPXA9a2xcW8zbFcAnt0qY28yjO7cp/h9a5m2mQpyPC&#10;te0I3lt+86r90Dg1ijS9RtNOkjs4XLsCA68EV6XELK5tPMSRGfuoPJqk8Jkt2Q4Deg7161Ou9jFw&#10;vY8lSz1a1ltmupJ0y245Jwa07rUzdWjICpcNgHHYdq6rULUGELNy/IA9q586IrXMjBfLQjIC9SRX&#10;TzDVPl94q6XLNG4MbMozg44zmu+0HWhBAFuJCy45yelcSuI5BEpAbvitK0k3fu24YVzzi5O43GO7&#10;Ol1G+V5JZrc8Y+VvX2pkKC6sCxba4B4+lV7AAWbwOMg96zru6uNMmj3KdhGcev4Up05SRKnrcbBe&#10;3a3MsHPykAEnmt3T5rlbgbmYFh3rAsZftEskgwuWyFPYe1aFjqTxzGGZcpkBWHOT/SsG7PYh1Ene&#10;+hFr0d22otC+5RgFXPQ/lSaU96iGGL7zDlcc11eo2qrZwSHqVI471V8NQxLqLlgucjaW/UVrF8yK&#10;qTckpGHaHUor+a1umkjSTBZC3GOnNdnZaev9hmFn2qDwc85pmq20EkxDKPMAyPaq7XBWAQ+Ywy3F&#10;aSsyHCzuRa5DaMUkuI2jdDywPBHtUemzzQ3McVpIGTg5XoR6Va1SWK4sVWRTvDDkHFU0RbGMKi5U&#10;9AD3rCrGw5wclodfdXG2VIPMbON65PQnsaxLzKzPEcDuP/rViy6663aK+9zgcHrViGO+1iC4eGTy&#10;5gMiGThyP9k/0reNT3QT5dC9b6feTWvnNP5TnoPUU60j1DS71Jd/mMnzGMc719veliN2+nW63B8u&#10;VcKGXoT71rzw2oshIrhrqIhlz6+9JJN6oXxWTOQ8T6fLd6o2sWMbxpOM7o2wM9wfQiu9Ml3a+B9O&#10;vI5ZEY/LIwJyTisQKbwtNbxhJTjzIs9Peuv165gg8O2unjY0kg3v3woFdHutomK5qyZwVtOmoXM0&#10;LyhnwW5PNZeowsYJIngWVjnC9QTV5tOhjvheRqw4wQP6V0GmNZwuszRrI3oR1rNyszrTabPGGutV&#10;ht5NPlhmS33HjnArLTSmKu2wlWPQ9a9m+Ic9tPZOsOmIrqu/zABgCuD0e+023lWW5mUK3GQen1qq&#10;kvduiKlJ20Y6L7TpmlwsxKqR+K12nhW/uJNL8s5Jm6OOmPSubu9V0q4CQtKrKThVI659K6/SbdVt&#10;YbeN/KVeUfHJrzKnmZqHLZJluw1KYF7Rldgg3YA/CtPT7jc3nbSEboD2pbKMW8TYgDuMb27kVq6f&#10;DaSONkff5hWWiZpG424mdLQSRsVJGQR2rMe6E17FI8xz/EB6+9a2vIkds4ibCKOR6Vy2yNreS8kY&#10;eXFyxB6D1rSJu4+6bGpxt567GDptHTnBq5bfaHgCwAnYOVJrlLbWba1uA3ml48dGNbukaojXxYN8&#10;pU8fyobXUybuy7BDf32nTcNE2DsyeQfpXmpvribUZYbtD50TbWJ74r1FL2TzRIvGeK4n4g2tumpC&#10;/tiseV+dfU+tbYaa5rWLcG4kOs/8g1nVggUDAPeuPfVIYPMRELOTwRzisbXvGdwga38wuucFR3FO&#10;8O3FrJA80k6sztwMcgf4V21Fyx1OactFHqTTDVJ542jDeWzAZbpzXe+GFlgsytxJsdXBLDoP/rVy&#10;Tags9v5EewFG+6vIP41qadqxtkaFQSSMMH5+mK4J3l0JUdTvkaQAbWUc5DZrX8yZY8suMrwc1zeh&#10;XSvCr71IP3kat2O7Ei+WxB9M1ztanRDVk9q5fAkPPt0rTVY3TYFIPeub0yaWPVTHMwZGPy+wrduZ&#10;JNysvTuM0dbGqeoMjQuSpJU9M1bjRXwcZFVTOzrjgZ/SkhuJYgUZg3PWm2U7I1YEGFcM2R1BORUW&#10;q2aX1uY2jyccEcc1PZruj3KwJPpUjxyeWeox3rFiTPB/GT2N/rq6TqkU9oLdipnB4bNdB4R8+1Nv&#10;Zw3gubYNtRj95f8A61dF8S/CsOuaSbmGNVvYBlXA5I/rXEeF7eezvrcXULwMrHcwPykf0rsi+end&#10;HHiIO9zovHR1S01CF7XKqi4yp4Y159f6zd3En2e+nxtJ3DHU16b4mulngVV2ybgcOvY15nreg30l&#10;wblAHRmwOMYPvVUWmtToSTjeO5m2l7Gl7s6ljxit+8UXFuJJMAKhGQfWudj0K+Ny0U8TAx8g1p2T&#10;y4azk3MV7N7VtLa5kpOMjm9ej/0I7owhUeWnHasXU4LWxhWFGWVzgySjp9BXe+LIYpLeC1XYJF/e&#10;yZ/hX0rzXxDPG1wfKG1Ow9qqjLmNpLS4+1k3OsathB2rqPD8DX9xHbwqx3OEUDuTXCW03zEY5PvX&#10;snwAsY9S8RRSMu6O2fL56ZFaVJcqOWe2h7rp+iW+i+C4LOzjSOdMG4+QEscc81z2oStHi5tSqTR/&#10;3hkV3l3F5scjLgg5O3PavP7/AE9TqD28cx+YnO7tXA5RmjqprlhYvaTrkOoWbRag0QmHHJxntXNe&#10;LdGs7q3ZJlWUAEqducVuP4TtjaBorpo7h/UfLn1NTadZyaXBI91F5kcZI3H1rNK3UulKUXsfPuvQ&#10;3VjdGOOREVegXgD8KoNNI+GMpOe1eu+MF0/UWZ7wQ2yA/eK/Nj0FeZa7p9nbzg2KzIpOcSgjA9Rn&#10;qK3g0zqb6mHczOknzH5f1q3ptwZsIzkoBnk1cs9HfUJPLjyOmWC5H4j0rftdCgi2xXEnlkDlVj6f&#10;j3FXKcI6MmKlN6GWupsiLDbuwTJzmr1teQsgQSx7j1LPyfzq9Noemx4k+ysxC8mNzgj3rE1KC0tZ&#10;9sR3I2SN68j2B71nFxlsayU4q4/UlZwdrKydSAeRUljtyEnglKEfKwHQ/wBaz4kMhAyRjgfLmtq0&#10;aZLZbdYpRuBwzf4elW1ZGPNzMu2ayW82BczRh/ulASuferWpPK0ccjDc5G0yL/F9RVO1klE2FhuC&#10;QOGVMrXT6Zomp65Yqzrb2rK3yhl2CQf0rGUVe5XtLaGXY6RcymBJQbUOwK7jkEHuK9C0nRJ8g20c&#10;xCfeOzgHH8quaToUllp8UE9tEyIMh8hyuK07LUFigC3lxmOHps+TI+velOTtYzim3coX0V1ZkSTR&#10;GIlQAEHANc7c+Jr+4ujDawwNHHkL5YKlyPUmt9fGNheahLaxzP5YGTuTzBge1c7rcdr5/nCaJwT/&#10;AAJs/l0rOCuzolaxf0zWJGVvtBlV26rvBwfT3qxa65aBhELuNfm/dgKS7fhXNQorOi2kUfl8YZyT&#10;z35rXtriawjHk2pkZm5coCRx6mqcVYyT1N2Yf2g4W3e7SZwQWcbVOPY1DplnfaTceannIN/ziViA&#10;fbmqqahMIyJFn3dRllPHsKuwatdy2mxslM7T5kQIHvn+lYyukbRV9zoodQsLuYrJYSGXaV8xY+CP&#10;TIrn7ixKyv5Xm7t+NkkeB/8AXqtLJcmEtbeUqhdwPmEAj2FUZtUkeTMheTaOVVqhSkaqNjWuWjgh&#10;8q83SRMPuhwMe+O1Y01toe3ymt0QsdwKNgk+uRXP67r1hvZY4ERupLqSp+tYlzq14580SRrGf7la&#10;ezlIHNI9EivY7OPyYWjjRucuevtzUZl3Sbt8TOWAG18EH6V5r/aaOcSlmGOjH+lNs9UmEmyMlTna&#10;B14pOg0NVEeqXFxexxAvbrcIo4kjYNg+mO1RNdS3E0fySj5D8rOR+nesjw7eu8arcTxBsffDe/68&#10;V0VzPZNEhe6WXZ8qsjAbfzrGWmhotRYNLhmlKyX1usgAJi3ZOPStC3tdLgeOJJreVz/eXofqa5vU&#10;sRuJPs+nXZIDBmfDY7ZxUMepXsyeV5aLGCMIkYCD/wCvSsxnY3Ok2wIIMCSBv4h8v0zV63tIkVRb&#10;rFGMZJXkFvWuYiv/AC4lZ7a9Y45bb8v457VattcgtYm8qCRP4ticg+//ANapd0JRuaV+LnzPmtg/&#10;+0oyfqKpajLNCqfJciJsHHmAq34Y4qlL4w2BYzbSsjc5dcY9jTk152wEWKRDyYnU8fQ0my+VoYwu&#10;WjMm63kCA/u9xDn6Yq5p8gki823vkaI/LIknQN9e1UPtczTJLZ2yo+8YTbkfQ1fSW3munUR/Zp3b&#10;95E2ACfVfbFP5A0WXtWn3FZCmz+LG5XHp7U/F5HGY4/LlBwu1m2jFTW0Kw/NuZQ3Ur0qXzYPLAlB&#10;Utja3vU8txczRkG4azufLeOJEYc44II9RVqOSC7id5E+6QHBIPHYiq2tWqRoEmjk8onKt1KfjWPd&#10;2l5YlJbOZZIsnEgBIAx0Yds0WLSvqa2uw4gSaOR5UBCtGADgZqm88jiK3aSV0x8nH3alsJ5Httxg&#10;+zsxyULZDY7g1O1r58ZulcKP4weGU0FIgW9mtk3ZKgDlycAfWqn2i3u2c4CS93i4LDtzWlOIGt1b&#10;7Wd6LkAoMH2wetZALres0axOG5bMQU/gR2ojHsNyNK2srXUIDDKXYMOkseATXP3/AIP0yVRHHNcQ&#10;MDlI25Awe1dVpUjMrW8yBSRlPQn0zUd5di2c7mPkk9hjFCk0xboxrsNbWqRvfB0ChWlEeSo9GFaX&#10;gXUkvIZYHdXaImNXHIYH/Gsz/hI9PhvkstRt43859qSbeGB9R61OLCz0yQ3lmGRZDtJDFkJzxkDl&#10;atrQlO2jMYBvB/iy5S7WSOxnc7Ysfczzx7V3a6jHdCG4jkV0cDPIOFP9fas++1DT9SMFtqYixsyp&#10;lOCccEZqPw7b/Zr37NHJG1m7fu2ZcgEdBn+tYS1ehqpaGrdzGLdZ+WwDAfeGO/GKztXs2jlRYJgZ&#10;GXLxRYGz2J9TWhqdzcG6u/tVrJNHEFiglU7kRsdao/6rZDc27QMQWZ/72epzU2Seo1J2MGa8Fq2M&#10;tn3PNXpLx7dIpJI1RHUMMSBjg+oobRmZFnVzcK+7B4H04PJNYetl7fZHcWkscjDKk5Jf8D0FPkBu&#10;MjQfXPL/ANTKDk/dY5H0HpVbU/FkKWjB/NVyNoQc7j6fSuT1Oa+VCs1wduM7AefbiuVvbx4CWaV0&#10;z3Awa6aVKUjkq8kTT17VftE8jahdyKB9yCLGD9a4fU7v7QTtUbew/wDr0aheC4mJBZiOjN1qo/8A&#10;vZr1aNLlR5tWpfYrRBlkEj889Ca3dKjFwcl1Q9DzWMFLMcA/hWtpSrHEZJMKM/KDwTXRc5zpNJjs&#10;o33SR7mXOCxyT6kCtzTptPEjzXSOxCHylHc9s1z+m3UDlvL+afGBgfKAe2atuHQYYEN2Aqldkt2N&#10;yS4hmm+V3MuPmz0B9q6SNZLdraxMgiO0HB+9z3IFc94TsGVnm2BrgckyHAj/AA9a7vS9PjiZ5Ghc&#10;3QiDvI3Xn61RmaHhe5gvNS+xxZ8qBeWJ+b2NeiWW6Y7lyCTwSc8etcl4UtbWG8MccZ86UFsnuAP/&#10;AK9eh+G7KONY42IYkFcH1pikdHpMKxW0YhYvucEvjk1voMVj6dF9lRQxO0zfKPTj+VbArSG5nIU9&#10;KwddiWQOQq7scg9xW3M22NmPIArltdmV93lyNHIASme49KxxO1hwOduIFWUlB5eTzzVG+gWSF45F&#10;YKR1UVDd6jsldWkBGcYz0qrbayTK8ZYFRwN3U14tSFmdKWgJp9uluy7tx/vNUaMY+wyP5VJfx/aI&#10;xJaTBWHVT0NV9PBlcwygqwHKn+lTuO1jRt9RGzbkofQng01tQWVXhkh8xR1DLms2/h8m4ThwD1Pa&#10;laUwOOhB71SQhtzpkLyGS1K57xkYOKjuNPgMDRmPazDg9cVbV1MnzY59KdqKssAaMZz1PtTTsytL&#10;Hn+r6JJDcmaOVywHzBe9Lod5dgsroflJC8YroJLy2mSSGbI/3eoNcndeHrl7svBqEiBjkMTgY9K1&#10;fvLVmLXK7o662mknUSLLtyODWfqrGSKRWVC4XIcdx6H3p+i2t1ZwC3muBIQeCOhFXLmzW5haFm8o&#10;t91wOhrm0uU79Dhbafdc7ZM4z1J6V0cU5t9PBkfdE3y5Fcj4w0u90NluJWeaPOfNQVj6r4y36QLa&#10;3RjN1XAIzWkablsRGotbnoOjxfPI6zbhk9D09qGcNfMkrg4PUGuM8Ja88Vv5mpz/AGYleGIPP/16&#10;2HktZpBdrcM68ECMZ3GnVom1k4qyO7SQNbrJG2VHyn61DfOtxZtbTH5WHHHSsO6u5rWzMsCtuVMl&#10;T3rITXZ5EZ5sKB26E1z0aLbuROaTsy8nh2KQlI23bTxjpimP4VuJD+5jZhu+8WqfTNUaVSFYIpxz&#10;3Na9vq3lssSKMfxH+tdNRNbCpzSVkchrWm6hvFuqRCRT+DVJZ+DdWmdLiWRd/ZADXT6rdWklxDMj&#10;o0uemcZq1c6jeJADbAZA+7miKqNe6h6PVmFd+H9Tjt1yMt3JNRadp9284Cq2cEE9q6i18TQyMkVx&#10;E0TDhiema0oZrSZS0G1j32jvUSdSPxIpau6ZzbwXluoa4yVFV1uoVl+Z8ewrqLlReRPbsNh7NXEa&#10;5o95aTMyysRnoOhqqUruzJlO2vQravqlpDKzNNJtxxkVhL4re4uQkMpIU9h1FQa9/qmhdSXA571z&#10;8NsYzuVtpr1aUUjJts6W+1aO6P2f94in+I8/hWHrTQxAiNiWAzk8fhT7Y7J92C1WtYtIYUEs7Iys&#10;oYYatXJbCktLlHRPFX2VfLkOAO4r0Pw5rH2mNGUlmPrXilwiNfKIj+7ZucGvY/DNtGmmRSRrghRm&#10;ubEUlub4eTkmdb/aBA+aM7fzqdb5GGVwVzWbZzrtA7981POqsDIgAz6CuOUEbp3NSC4jbjaKq69p&#10;0eo2jR5x6CqkMjqu5ea0LKXzT1x7HrWPKEoqS1Oc07QX09WZWboTye9UrjVtQs74RBXZB6dq7eZf&#10;lG4cVTubOCY7ti7/AFxW9Oaj8RjKD0URdIv3miXe3JHStKSKG9h2sqscdSOlcXq88+nn+JV3AZAr&#10;U8O6nLcL8zIOOATya6404zWgudN8pzOvM9vqvkRjgtgBelM1SGNrWSOXuuPrXaXtlY3WpCSRPLYR&#10;5ZgOvtWZfaXHIjerdB6VnVp8q1MlJpNHnFwlotksHG4dMnke1Ytj4aa6vmkXBjznBNdfqnh66e6Q&#10;xxgKPvZPWrWm+HrlZlY9j2qVVlbUUVHcz7zwrCmkl0UllH8PFYukeHbiO+Eggk245OOK9g0+wiWB&#10;VyMEYZWORRcR/Y1zDGhXplR+lZOsirLn5rnH6Vocs0oeVmCDqPSupstPt7eIR7Nw9+9WrCfzIyWj&#10;Veewpk12I5tqqcCseY3bSQG3QwNhRjPSsO+j2T+YvfjFdPZmK4+YHBx+dUtV0tnfzIjx3WiE7PUT&#10;2OQnZXlYFQORk1uac8bWjBgDgZNU77SJYQZM4GfrU2nWplt3wx44NazcXqhwqaNHMeIWt5LgqoBI&#10;9qqWNisgY7W4H5V0954Z82YSK+CfX+Yq9pujSIuJI1ODgmlGEmjJTUUcvbaTHuEkh3EHgCrVxp0i&#10;IWhjBXHAzya6cabGh3e+eKm+zqyhRiplGQQqpnhfimLUluf3MY27sgkZzVvQPOW33XC4yOmOB+Fe&#10;oa74aivF87YEPf61RsfDsKkiSUEAd+CK6kly6mcKnI2YmjWYvLgeWR8uDiuwg0dUXbJnGOPapYI7&#10;G0iCxRoXTowHNNW9mkk27dnpkYqZbaEOtd2GTaVCmZFbJxyD3rgPF11Hp10JIcbgeQBxXolxKY4j&#10;vBGR1Neba7od5rV8xhYRpn86VKLb1G+ZtcozTdfvnaNi3lx9MA5OK9A0TUZZYFZm+U/dJGCD715D&#10;r2l6x4fX94kmwD73Wum8DeJD9nWO6w7HsRW06cbaHVRqRldPc9UtrmZiRMysp6ZGRVLXA1uvmxrt&#10;U+g4Bqrb3wa3M0BJXryOlJFqS6hBLbSHkA4Fc+q2CfbqUrTVrpmARkkAP8Q9aW+l+05bydnc4PFc&#10;rNeCw1AqJdoz0Hatw3waECM7gfTpSlqiYpTjctWVpN5nmCTcAcj2rWnurvyQsczKB268Vl2d15EZ&#10;U4b8azrjUZpJyMlfTFRJXJlZaHnkVjdWN8GUMwLDPPrXXGLfbRzIOo7f1rXXT7d2aMJng454FZF5&#10;oWqW7ifzpI4WGSu75SK9SVNSd0Zq3NcxNViLk85IOeO1T6ppEcFna6gJ8eZwynsfrU6Wa+cXk+Zu&#10;3vWfqri4P2Vtw2AkLnp+FUrlqzld7HL6xZobzz7dwPpVuzWH7N5u8IU6/QVXvLeWYHydxbOCPesz&#10;UYri20ZmIkyz4k7fjWqV2KrZtHSXN3Ha6f56zKSe2e3vWZcX51Z45GPCrgegFchO195alyxh7det&#10;TWr3Cx+crMFHBwackZXdrI3v7UW1ZUU4A43LXWeF5o7hdpVGVhuORyK8qe8DSjeAoJrsPBFwfObZ&#10;IxLAfLmsZ01a5jUT6HXeI9QSC8itxKfJOAct/nFY13fCyvEaOQlyQRzVTxaZEPmxsHDDIHda5P7d&#10;NJOrSSFmXoapU9DoaSR6HJqd9dSrcNMcNhQBwMVsMs5u1jY42d8cYrltM1CN7QLMoUnBJ9Oa6I3h&#10;e1WWGfEpGPnXdUximZtNvVlu8k2yjOH4xSBVuLYiNn3KMqB6VixSX0sziZ0LDpt5rodDuG8sRiFV&#10;l67ugNVKFtyubXQzJbcSX1vIiEHIySPauptbW5t4BJIioeCCetYsyTLM0tx0LAjFaGueKLaa0jhC&#10;4mTEZGKicE2mK153ZZuJLuQhwzBGI3ZGQatG3imi2u4A/vZ5qJ77fawqsZVSRuftnHeq3lGW/EMc&#10;w8werYH4U2tC1Z6jJrYTMv3kdGG11bBrYlkZ40MhDSDGW6ZqtNG/ll9uCODn1pbNkulCZUOpxhji&#10;oUWtR6J3JBbPI+5QWU8kAfyrJ1KGSxuVZSxjJ6dxXYaXZ3KzncoVl5Q5yCKj1LRtX+1eebMlMgkd&#10;Rj1zQ5q9jSKumYSW6zyi3ZlfzY8En37Vzk3gO18u7hhjWVix47n2r0i18O3bXyTxxRKsowEL9far&#10;FvoDWupTu29Qwy245CY7VnKq0jSK7nzs2gS22qpHLC5b7wIzxj3r1TRbS9axjmX5mA+Tc2DW/rXh&#10;aJtNu7i2kzcv8qsRkIvsKzbLRNRhW1V5A4jUjehI/HFYVJe01Inh0p3RN4O1Kdtcntb7dlAQwI4b&#10;2rsLWFWkFzB8qN1SuU0vT5X1INM/lvGSD7j1ro7C0uvmhjOTnpXNLRjULNi6tp/20XHlvtcp93PB&#10;rzE22q6G19FdJJNZyIeAc16tp2n6i12002wBWICg9RVy60uGYoyxruB54zitaclYbal8j5zlvLxb&#10;cx2UPmrPjY7c7T6e1db4UXWL60SBLZ/PgwsjdyR3/lXdeIfBcN25e2jjgTHBxyT6mtbwn4Wh0a3D&#10;72888tk5zTm4KxzTjLmVji/E+sS+F9MhuLrDSMD8gOcGvFfEXiXVdZu2kmmZYzwI1r6e1fwb4f1O&#10;OSO+tnkaTPzl/uk9xXE33wQ0+RT9hvXicjOH5FdNCrRj6ms5S5bRPnHU9xkDqhCY5zWhoHmZdgH8&#10;krg49e1ej+PvhX4i0fRYobOKPU4EYsZYlIdfYiuH8OwXlhdNZXVu6oWwwZcFTXZKpGULo5Zxas2b&#10;XhQtJqe0KMDI+bvWtJpV6rmSMp1JIJ5qzomkusnnJGfLB4I9a1tQa2iI2yZJIypPNec53loa01dM&#10;k0WOWKREuO+Mndk1v3V9bxDCyZftxzWRpqi5lTY3AHOO9Q3/AJX20xZ2S56McfgKjlbZvBWR12mS&#10;xyAMzbgejAcg1tzSBbQttd/UgZNct4Ulg3PG4GOoHfPrXVwzrGwVeEzzWLWpUGQWEizSDd8p9Ks3&#10;Eaq2W5rP1nYl/FPZvJyfnVR1NaImWdSskbA7eo61UilvZk9hO0LAAgg9q2Tcr5OTnFYESkEfeK/l&#10;WmFT7IsitlR071k0hpDr0xmBixOPauF1BrXzHdm+bPSu0vCBZvKc7QPSvOJsT3bkNgBjxnpW+E3Z&#10;NT4SVnhlTyRGyg55FZsV7DpjzWd4BOjn5N/3l9q0WyrKAu5e+O1cn46hkWRLpC20cEjmvQ9nFmNn&#10;bQ6Wz1OyjhO+0UxNkZIyyn61mvDFLcl4FUIx6muY0PxRFI502SHcGA+cDrWvqd+mlovk4uPM4VD1&#10;zXLOLTsRGTk9TJ8cG0htJbgsWkY7Y0HV2+noK8jv1k84+b949a9Rh0mfUr0X9xGzlMsCxwF/wrzz&#10;xBGf7Umxz85Oa2ou2h0t3RmwDDg19E/szWTx2F7cswHnNgfQV8/WsK7xu4A5NfUfwTEVt4TtyybZ&#10;ZBu6fw9qyxk2kkYuJ6dZSyqfLK9MdazvEukFn+02sTFyMkD9adC0nnb42OcdK2Y5v9ER2PJ4OeK8&#10;2MmmXGVtDlLaZ8+VKpAxg5rmfGuvJAPsOn5e5Y7SMZCjuxrf8a3bxRMtooa4I5A6KPU15Dd3UYln&#10;u7qTKA8sT9/FdcFzHTBcpDqHiOHTCwheKS5UndJKgfB9gawrvVLnUZ/tUkImDDiQjOfXA6CuZ1vU&#10;Xv75ikSxohIAHp71Z0OeWFjtkTYeqnvXUqNlcTq6nY6PFcTWrTRFt6fIxOAcVt2mmXpVJj+/iJ5X&#10;dhlHtmsvw5bKL03Ue75wFOG/pXoNh5NtGfOlkTjkuRj8BXFUfKzrpO+xnQeHJfKPkyvg/MNwGR68&#10;d6wr7wr5858y4t1VeSTxgfSuuu7qzkj/AHOoDd2BOefwrJuprNgUujbPz97JH41kqsk9DZwutTI/&#10;4R1LRUWLbKwBZX3cD3zSxCe3OxLdpV7tn5R7Vt219psUckJlMcDKAcLuIHsaxtQ1O2ikb7ND5vGI&#10;xJgM3+FaqbluZOKS0NnRYmjb7bPHbQ25O5Ih94kep9KsXnjC4jk8qC3UL05USlz6AHpXIaRdanqk&#10;72ds0NtGWAbcRnOegLcGtu50l9Nv1bULaaMlf3ZYYJI7gHg+taclzBySNyPxHrU9xFA1sW243L90&#10;bfXitzXNE8QR6f8Aa2On29rIpHmeYXC59RXNgp50TWpbC/eYgrk1uL4oltLGSG3ubto+QwiVWwfo&#10;3UfSrjS12MnUaehxn9lXMKv/AKRKuT8s1vHsVh9e9Vr+803Yn2nMt2Bh5FOA4/2gO/vWxeeJWuw0&#10;cn2xSeMSxhQR+HSsjzJZ5lMtsWTkeY8WMfQnrXTGhdGcq+oyxvFeaJtPZ0hz8xDE5Hfr0rpGsbWW&#10;JbiO+ubdgPm+beCfp2+lZAwxRMYCnjaMfpVe8ndgUiWSNc8npj6VE6AoVbs1LnVFtJU8priUrwJH&#10;7mlbVJjMBFNcEHG1UIAU981gLMkbjy/3kgPzPJk1P/aPlrhVQNnLEL19q5Z0zqhNs6G9vvEHlIYP&#10;KYgc7x0Hr71z19qGtSKYcdT/AAgYH9attqUciRremdSBkLHIoUj8aedXsoIysccWGHViMt7ZFZW8&#10;jojO5xmqw30rMjQt053D5frUenlllVCHEPO51Q5H0rX1nWxuX93bpH3Yf5zVW31FGB+Z40bqF4JF&#10;dN/d2MJfFuXjZWTL5jfOw5Ux/KT9QaIY7KCUTMyqwwFbPKkdzitOw/s1rdZY4yqYxteTv9fWnJpW&#10;nXAMzKMEbg+7+VY8zNkk0ammCGVUuVNtbMABmWD5SD6NW9pdvY3UZNxdQydiscJDN+dc5YSfYdkS&#10;RmVcHCuu4EfSotT1PUbxz9k0+SNAcAJ8uPrWEots1gzqZLTw/bRMsVmEkPRi4LD8jWerWscu0Flj&#10;J655A9qwLFUs4JZ9QePcTlVQlfzNDa9Zs3kx5V/4WHaps9itzrhdXRtmWLDr0BkJxj61QFvqBkKi&#10;NBH13kkj8OOayoLy4jVCLqSJmY4kOCAPoetaVjfX0odbq6upVAwNzfL+Q6ZqNS07GnHpN46iaSOB&#10;U7tk7T9etbVrp11Cse+S2dYyCojIYlfUZA59qwrLUHtUIYvEmOGVc7frUtz4lZto+2o2AMeWgDfi&#10;KSfkS7s3orGwNwJJIZ0kdiGVHKhuevpVq4jtYZDPuUlBtHmRBmwe2e/1rhL3xjqFq+2K586EsNyO&#10;vUeme1Qj4gXRlKLZkRA8DOSB9apKXYWl9zvbeaEYja4hTJzjaQPrVq5bfCTKq/Z8g71+6PevNZfF&#10;FxcSo9qUQFsfMMhvWrlrrksDpNZXHzhjviKEgHuD6ik4SHpfc7iVLlrctZGOYqPlUnIYVQ8v7VdP&#10;9ixA+0tNDKCrKfaorPVI5YRI8bWU0ozmI5R/qvaodRvLqGJbjBnTOBKvUfUjms27GsSqtrcxX5Dq&#10;kXc4Y4+uDW5Lbx3NiG89Q23G+E88dzXNwXT3Vy9us8fmYysby4Lew9ajOoLYyypcWkiRAbhKrnCn&#10;3oQO5ZvprqzBcobpT1JXnH9ahtbiwuZ9sMwtXBw8coPy5HYdxTLHXVvppLWQJDKBmMNwrj27VBfR&#10;x3DrGztC/wDC+cfhVoTTOjgVgI7a5kV8/dI4H4VVvHa3maOQCRBjcuM4z0NU7OeX7MPtLcoQuR+n&#10;PvS6lduz+YhBHO5fX6VDKimY+raTJNYSNCrSxBsqQOYz/nvSaLfS6jZy6ZdyzWd+AE3EYUnsc1so&#10;Li4tFmsJ1WU/8syPvjuKqavZxqRcSRtayKuWXG7NaKV1YQabM2qIYr5IJdX0rmWBjtFzH0yp+n6i&#10;tnT/ALNb3UlrFJLJpUygrInDW7ehB64PeuGvJkcrdWrAXMYIV89f9k1raR4ss72W4jeP7LKUVWRh&#10;8rjuF+lS4D57FnUtRml1Y2sd/JJaxqOUG3dj+8K6C/u49asIdHM8sUpAYT8GIKPXuK8wu9TiXVZV&#10;Td5av8zr1INV9e8QC3lFsFmkjBw4RvlPpz6VDpyctC1KPLqegQ+E/EccTy6f4gspZY/uRu+HI74P&#10;SsjxFaeJNFt1utaCTLINqyxyiQA9cDHIrkv+Eyns438q6YZAAx1Fczq/iu9uYzH9oJUnJU9D71tS&#10;oSeljGrWUepua7rVpIgmGVmxyFPOa4jUNQM0h3sz57E9Kry3Ocnj3xVC4nJG2P5WPU16lKjynmVa&#10;zkOeRt5YflU8bBkxg571SgDM+Opq7CrBjjrXScr1HxqvUnJzwoOKvW9vJcH5pdqj17Co7eNWONqr&#10;6tV1jtwIl3N0FTdgiSNhBJ+6Oxc/w9SK6LSoJNQZdq7DuHOcY96wbKzdmCTMFY8nJ5Fej+DbWKWd&#10;LO3dFVBuklfoSO1Vewtze8N2FrplobiZ1lnK/ITnr6+9SyandreqsLb2mOZiwyXOeAfaqd3cLcXD&#10;2lvMGEf/AC1I4J7fgK29BtY4YILtmSYKx2P2cjqR3/GmtyGzsfD0fkXM7SSGN4oRlgeQe4H1rrtG&#10;W6ntbe4LlTuDKR6Z/wAK5Oxt4pY1jRmSadAdx4GD3ruNM/0XTI7Vgg8s4UrVEnW2qiVRInKjIGeu&#10;fWr6AhRmsfQbhfK8tmxk5UEc1sjpWkDOQh6Vwni7yobhlkZ41/gZT90+ldzKSEYjrivPvH8yPEW3&#10;rvHVWFY4hjicHqNm81204lLPjABPH51Qayv9+6OMle+KWW+eBscYPVRwB9KtWN+7NuUbcerV5U5u&#10;50RSsUNOn1JL3y9hAwfvcYrqLWYOoWZAJB371Su5VmgLM24g5IqpbzNOw74PANEoqWw723Nye4kQ&#10;7WiDpjqRUGy2kblQBioxJIR5a59wamhi5681m48ozE1izvIbpZrK83J3Rh+la9pK09jsuAFbGKqa&#10;jG8LhduFJyDViMSC13SDbjvntWU32EkkziPEUa2c7GKfLMTgjrWJp+u3CS+XdK3UjdjNdrc2NrdS&#10;NvRZDnPPeuI8U2dxa6gBHGAh6k9q1jJSVjF3idFBdzNJHJG26Igdula8c3mOu5v++a4a0v54Cv78&#10;Yx8w7YrptOmjmx+9BPQY4qOU03R0dza2V9pz2k6CVWHRq43XPCWmy6NPAumxx3EYLRyKnOR6GuhW&#10;aWzYLKzuByp61cfU5vNET2Y2EcP61KnKDsjOUOp8t61rHiK0vP7PuJlMUMg4dOSAehrubLWriPTk&#10;LWZQudy4PFaPxL0u01DWfOZrdIc4nGQDj1FU54bZLJEs7qKWFFAAB+ZfwNexGnGpBaEUKkoxd2Wr&#10;jxdq9vbKzWyTRDgg9SKzBfy3kyzLHsRjyvcVHqVxIlp5RjDKR97pUNlqENnDHPIkUihslAfm/KiN&#10;CEdkJtt2Z0Ef223AZImHorcVbtri5KM0u5CRwAc1hXuqSX8iyeYQDxgHpVuObZEG83PHTPNV7FNg&#10;421Rc0qJp9ZX7Tk7TleeK60NNCd0ZLegPIxXMabeaejrJJcZ7fj/APWrZMgkikmt52ZWXAIP9K6V&#10;FJWQ435Tb01bW6LNOvzAYOOpNbWnwQxf6pjtPY1w3hmdo7po2YsA3X3rqraXYxZTkHg4NeVipPms&#10;dELWTNp0OAUHNR3Nql7HtclT39qgivOR2HfNWFmCoJF5rjuU0cP4s8KvFIbiNgyYweO3rXAX9jsn&#10;yxbaPbFe+x3UNwmyRAeO4rA1zQbW+3IoUE/dOKuniJJmUovpseb2QsDYMsKqW7juDWH4h05jZiVZ&#10;MZJIBNd03gOaOUtFO+TnGOn4Vzvibw5qCWpQszAA4rspVo33Im21seYRXiWl+puEyu7kg52816/4&#10;TvmFkFhywABIzniuG8L+FYZrt11GFiTwdwxXofhzR7HR5XEdxII8fKrYwpretURVBSUTo7JfPT5w&#10;UY9wKS6gvIEP2c7+ORzzTbO8VpQm3jsfWtO2ZpJMcADHeuJ1H2Nt0ZunyXOUWRSrHqMYrVilUNgD&#10;5+9X4o42Ac4OOp61BPHZsx2SfMeuDioumxupyLUSG43Ntc475zUsu1Rkc56Vlz2zrIWjmLA9BTC8&#10;sabske3rTcWEaiki7dwrcwmOZAQRXGNoepWeqtcQTsIc/czXTw3YK8ZJ/SmXF+sY/eGrhN09hThG&#10;TTLNpJN9kVJk3E9zUM1yiXAj2EADvUmnX8NwMKP16VNcwQSfPxkU513PRkSi73Q4eTNDkNnjP0NT&#10;Q267R71lXbrCv7tST6DmprW+bYI1Ug9ua55XYRirl5beRJCV+76U9VK9uKZDdOpG4E5q4JonHC4r&#10;PYrkRn3GY239D34rMmy8x756VpXcm3du+7VV1U8rwapITV9hLWUwE7jxxg+lW5r1cb/MBXuawtbu&#10;ZIoAsfGSM+uKbafaJ7FlCF8jtxVOGlxXtodBBc2d0nl7j3yCBTQq2rYhwQ3TIri47ltNvS127LGO&#10;vuK1LPxHp9y4S3MjNxliOCa66VOLRzzqPoad7cMs2W+UdAPel/tJFjwxy392s7VbhVTcxIXHJPTN&#10;c1d3W1Q4ckD+dbpWOdyezO1S88wHaQKck0av8x+brx2riLLU8qVkkKZ4xnmr8k8yp5kUnH1rGW5T&#10;TS0OsvL1Ps+Qc8dT2rlrq+j891jbJGcZ4pGvmnhMcjY49a52W4LT+THIBKuM+4ppXIafNqdLpuoK&#10;kpEhPvmt+Ceyl2sqru75HevOrxLlWXLE59629EmkhiU53kdQ1RJ20OyhFSN3XbyO3h3SYaLvxyKy&#10;dLa1aQyR5z1reeG11Cw2XEYJYd/Ss+3so7CQqwGOit7U6VVLRlyTiyp4nVb7SyCitjPPXP0rzTTL&#10;aOPUWVY2A3EcV7DPbrLZbUTJxXNnSUgnd2hwxPUDmrVSxEF79x9hut7M7y3IGOOtP03y2umfOMjq&#10;Oxq5YWf2mIqzDAqtPplzFL+6iO3PG01jOa6FzlLnMXxdoEcw+0wNmUc4BwSay/Dn2xUkWYPhT3Fd&#10;sbe5Ef77BHb1qobHzN/lSKHPQt0FQql1YVKPLJ2MdpgGJEi57jPOKfa3cLE7uv6Vla1oF3HMbj7S&#10;W9CD0qBILuGFWcF1GMkn+dXy6CUn2OlhkAjcbsMR1qRtUEmnQadJltjYVx2UnvWKk0sdyY5BmMHh&#10;c4OP6Vd2RCQSxZVWxgMckV0czbvcheW5PPYxrcB4nDrjkY4qpd6fDJcLL5YEg4z2+lXo5lUlVOQR&#10;34xUwaNgN22umDKuYkFjbG9Ei2656EAcZ9auX2l299D9nmiRVzuwFwSaspGySgqcqTiluH2yFXjd&#10;WB5BrTmsx9Tn9T8KWUxEUFuqlxhhnr/9euG1PQo9Naazw2zB2sR09q9TubxIEDAMW/hI7GobuKz1&#10;CM/ucvt5yOpo9p3NY22PA73TZFg+0YypOAQahsr6702XMJIJ4OOK9UvfDKTW8gQBSX4UDiud1Twb&#10;ukUNG2AOoOPzq01IzqUzn7nU7hhE0jE4OSB3qS2SG83NHAQU5yPSp5vD97C6RxqZFJwM+vpV/Q42&#10;0vVPs+oW0sfnAoNw4NJysR7OVibStJuL2dY1f5eCfpXbw6ObUmNySpT73ocVzGjtqGma4GdQIgeC&#10;BwVNd3qurWZ0oxtIPNP3VFJWvqQoXnZnOoqJIQGJwfmxWi13Hb26sineRyMViQGQPnyzsds57VsX&#10;0ULWauGAZRk84qJpSluNK0mW7Dzb6xZ25cE8f0rFlt47i/Dop3x9q17C5WOyVIWAXGQfWqlrlLwt&#10;JjGCQcVm6iiXyvkLz3UzQLCFx2I9au2FowYHndjv6VS82OM73+YZGB3zWxBNviLR5R9uVz61LxCd&#10;rEWWxZDNJH5UjlyOASe1UJ2W3Lb43Dfwso71q20No2mefMpjmx84DdD/AFrAlutt15U7NJGQTgnn&#10;Fabo1S90vaVqV3Dcx77qWVD8u3PT0rpo/EFxasI5rjcg6DPr25rjbgxWVi11BGHaTA68gZq/e3Sj&#10;SolCxTo6jasq/MreoPauOpT1CKs9DuUvIZ4FkWVwMBj81XbfULOOGRZS0qOp5J5BrgtLvHt1MN0v&#10;lkLx/nvWvYTxXVudrAEHBBNedNzhozaE+5oy3izaZM9u25ckdMEY9qdBGFhgd5Ad7ZLgdu1c7fXE&#10;lgWWNtwJ+YCo4Ne8qBY5EYKDu+YEYq4ylYJTOi8TJbWCw3MYBllOAR/X2qjY63GtwY3nAjxy6noa&#10;5rV/FjXlxFa26r5ceeHPU+tYcskjM0sEwY7uQvNbKLl8RlWqaHrWn+IrVJthzIR0ZT1FWl1m4+3p&#10;5ECSQNxJzyvvXlmj61HDJGtwjbs/Mcfd966oX/2RBcRHeWXoO4pctmYqV1ZHf3kkf2ZtkgBxn3xU&#10;NlcB1XceawNPgup4vMjvXERHEZ549B6VYgNzbLtJXHYjnNKduhpF3SNyYbj1pIbhlfaQSOxrOjuZ&#10;XC7lbnvnirY2tCRkqxOc+lQWa0UkckZjcAg9eK5vxB4R0u+LStbReaqny2K9T6E9a1LKRtvzEBu9&#10;XvO3JtPJ65ojUaKi+545otmtlrEqSr8sYIKn7pNRavpukTXbTPb7ZGUqWXjntXdfEK1S2CanDGoD&#10;kCU46H1rzrxVqy29r+75wQSa3g+Z3QuTl2KMcc+m7mgdcjPU9R/SsnULpbmUzsrb26+mfb0pJdat&#10;7mZFD4L9qqaws8NofJj3A9vSuqMWK99Ebmgak9tKiEkrkck/1r0G3vk8lWchj2IPWvEdJ1aRz5Lw&#10;v5idTtOMetdn4b1lnURzsWjU4HPINRUptakqVmdnqWrQi6RbdcSKMkYrU0rVoLqZflWNscg+tclK&#10;jPcfaEU59R3rRspl2KMKJe/HUmuZtGzl2OxVsMWUcMc1JIHVMxH5e4zVS0mk8tQVYkj8BU33raQj&#10;naOlYSY73I7q9T7DPHuHoAfpXBfZ2VnkD8ZPBNT6jdSG7ZY5ST/dJ4NTOsbQKyGvQwlPlVzKbvoV&#10;beRvmWT8DVe7tVuY3ibkMO/SrO5N2G4P86eu37vFdq0M1oeUa34fuNDvTex7hAGJJx+lbHh/Vre8&#10;v0urnbgxgLuHT3rtNVsV1CxltZCDHIMc9vcV5Lc6deeHbl0uyZLRDhWVe31p1IKav1E48vvRN7Xt&#10;UmNvLBAxjizhnHBP09q4i5sXZPM24Geo5rrwo1a+ghtX3RBAS2MAVU19YxdG0tmBijG0sBjJrkT5&#10;WdUFzIwPD+lNqGoQwAcFuRjrX0xoFtbw6ZbLF8rRIqYXgdK8l+HmlAXSzYJKLwT6GvV0ZhY7IVKy&#10;5GD1zXBWqOc/QmraKsdJZ3JAK8Bl9+oq7qOoRxWbbsfOvGex9a5bSrmd5WWRW3IcVn+LdWjSNg4a&#10;SRgRDGrYz/tH2rPkdzOk7sp6vqZvJJrCyby7YgteXbnHHoK8o8Y6pbTXr2enbvIUbVLd/erfibXJ&#10;54vsMMoaPksqcLn+ZrkJ2lDEleR3r0KVNo672ITD5bDzOp647VYtGCv8gGfQmqE8zu2N2ST681Yh&#10;tJ0kWRZflwCGQ5xXSttTGT10Oy0RtRlRZ1twEThX3AfnXRafdwyIZLyTc6/xKcgj0965rTYbZbFB&#10;eNHPKPmxG/3PYj1pJbmTdss40ihx9ST9e1cFZczO2i7LU7C6vIbX/SIo7VueC6/Mc+1Zct+Lsi4j&#10;XBU43qB8tcbqDySHE9wS3s3FVrNbz/j2hDBJGGCv86UcP1uXUr22O1m1S7uo1sxdYiikLBsKcZ9S&#10;eorQc20FmrTvAxDZDhxjPeuNXQ5mfcNVt4lUZKkc5+lbGm2zRKI/MV5VOVLDCBvc9s+9a8iS0Odz&#10;bZNdX0NmV8m3aTzQWT+FPqOOTWlpOsai0Pltc3Mdupy0UmXjH0LdOtR3bauyxeWiXOeVWGLdz6Z7&#10;fWrdp4TvdQ2pqd75ExJZLYseRjOG9PYVtCOpnOSLkGvWrSRx7nkAJG9nAVc9DgU++xI5jNg90oJ+&#10;dmKovuKx7fQrbzi15I8Nspxuxj8AO5rQfVLXyY7e1gmSNeDJ3J9wev4V206Xc45zs9DW0yzeMlAk&#10;MYRdxDDKhfX3ovDb3X7uGJ5B1G5iAD7VmabcSbyMsQeSSav/AGqXB7R5x1PNdKicvNdlb57djHiE&#10;Ie2ckfQ011Ekb7nRgPXJINJcMRyNpB7c5rM1CSRYyT6jjNY1IXN4Ssxs/loW25PuajgmaE7mVPRV&#10;I6j8KgSMytmRmTPT2qcWN6UDxyfaEU7fvD5fwrgrQO2nK42awkupDLvaRd2RvbnHsO1RSW8SIF2y&#10;eaCdxbGPwFaOl6fcMoiuhHhzgOZOefapLjTLK2IMd4JHB+6xwPpXK3ZnSr7mBJmQ+UkYlx1O0cU6&#10;DTH8wTfOvOOvT8K0rm4khkAt47dEzjKrk+/NV7i9uWYm4iCA/wB3+vpVJsHa5d07yIrhYbiJCC3z&#10;PHJlvyPFbqahZwxeVb253KSGYnlvfArgLu6MbBo5cA9xzmopLiZX83dKwPTD8fjSnFscZJHoj6xC&#10;67lkAXsWAUKe/BrK1HXLiaJ44ZC8YUgBCAp965aO6luTt2uVUAkYzjNXWjtlALSOcDo7BB+n9ax9&#10;nZ6msZ9jNumv751U3wZSfu7eK0NJsbqWZY3Rx5Z+Z1GSD7VZRba8jdltxK6DHKgZ+uOo96iku72A&#10;MsUyxwtgEIu3itHawru5rjTbBlD3BlkKt87PJtHHY1PPrMNkTHFcJDEQAPLOQfSuWbVDBISr7z2y&#10;M/pVK5kmvFLRusgHXgLis1S5tyva2Oln1wPEdt2WYnDbs4NRRXOnSsFurhrZm6mMcgeua5A2tw2x&#10;X2BS2CGfkD1rVtopkjMUkO4D+I4bP071qqCiZ+3bNSWzSK7/AHbJcEkCL94fMbPtW5EklpEYY7Vf&#10;tLNtZj/Ef7ufaneFdOjtwdSuJSrrGQjBeU/PvRql1GkvlLIwMhySDyP8Peomy4dyjJeW9tIySR5l&#10;3Ycx9jitjRfEmo4WOzuYVCD+KLcTj2Nc/czW7sYIjgAfM+BgH2qeNbX7N5EfnW8Ibe0zEeYx757Y&#10;9KlpNDud9b69cNEkWp6hAmeQU28/h0pbm+uIovOg1KBsH5SBt3j39a89W4a8LKhiKr0JQkkA1GNX&#10;t4ZvscjFkUkBGOfriud0TeFSx2VxqkdxcGC8jgRtw8iaMYOT6461rW2qslwsUpiCsNpZlrzW6li2&#10;/aN5lt5TwrDJjPoe9X11iJ0+yzsWHDb1JD49AelT7J9CnUTNfVNwu5lkjMYB+9tJUA91IqHT75on&#10;js7nfKjEsjFOAO1XNIu1vLcx7ZpnjXAcrg49DVe6t76J2g8y4RHG5FVdwT3qku4cxvWly0bm0uU+&#10;Vvb1qNbpYrtreZA3y7lYLnI9DWLaX8jaYjXW9mRdkhDjAYdyD61Wl1BTqCGOXAKbeCTuH19ajldy&#10;+bQ6h/OtFBtYY3iPzwuhyQf7pXqMVrefZ61pokuAYpVG1wwx9TzXLR6gXuyoDxMu0owHBrQfVbaL&#10;SzczbQ7nDsuSM9O9TZ30Fcytf0iDSVllZneIpujKnI+nHtXF3hjWRX2ui8bS5wa0davtRuZ5EhmV&#10;oOuc4VMd64/UNWmu40iZiHVjkjoK7aVNyRy1Kqix15rT27utuzDzkKykr1GeKwhqt0kjN5jYOQR2&#10;IrMnnmjc73JCs3BOcjtVczSMxbiu2OHSOSWIZeuL2aRsuetVmuAzff8A1qs0rsnSmIrFh1rVQSMJ&#10;TbLyvkf3vrTHO0Z70icL2zSAGVwOcUySzpkTSSb+w71rLGqI3fuT61WtdqoI0Bx3qyM7efoKHoAx&#10;3fbsjB59q0NPVQPnXEnZfT3+tNs7OTYZFwV67i2B79atwSKo8pShYnlsZ/WkBpabDbyMoPmKe7cY&#10;H1rrLS+tdPsJ4LcbnYBSytx74rjrW4UbY4grk8DA61u6Jp9xc3EcbK6hweSOgHVj6CnYjqaumzZR&#10;IrNsxSEI2xTkZ7c966vw3Hdy3QtQ0jx26kbz91D6+lYWjCK23i32GWbIiYjOFHU4rsdH3QXdnYxM&#10;7JJEHuC42kseg+mKtWJOh0G8Sa8SOAtLLDFtBP8AF716SkKtFAwUDcobB6ZI5rz/AES1t4Z7gRDm&#10;Nwofua9BshOthbiXGI+MnuKaJex0ulwKttGrKCw71ojpVHS2k8sLIuCBV7tWsNiJbla/kMcLEc15&#10;n4xuw7SBkVmQ5wOCRXousndbmMNsY8qSOM15V4rnVbo+YAlxg8Mev09a48RPUqMdLnn2r3bPdGOK&#10;MnB9O9aOm7p0G5NkgHTvUn9pW81wVMUYkXgkL0qWXUApUMF54H1rk0fQ1jpuVWvLm3uPJmj3AnqB&#10;WpBPbggldj+vpUW4Tjt171NJEJINu0ZFZyab0HsPivGknfyir7eMjqRV+0vkb5ZPlPqe9cdceZaT&#10;ZTOeoNa9nIk0Y8zJz1pSjdFx1OnKQXCYzz6iqu0wh4Hwy9ATWdDIyEeS5I7c06e9kUgTqc+wrF02&#10;txSj1KrWaW0jFAQucgDpWX4ltxe2kjQxlnC8HoK6QPBdII9u4eo6Uup2MU9mVh/dk8HjIqdiJLQ8&#10;ce4t7diZ0IwNpUjrV7TplV0ltoXCd9rHA9zVzVrBrW7KiATDvlMgVma1q15a2f7vCKvVUTkD/Cum&#10;EOfYiMtLsvX3iJbPVY7WTBjk6EngV12nara3Nq8LMwwOh5H518/+IPtV20d3NLNJADnIbJHNdBZe&#10;NrOCw8i3WWGZE2NI/G4f1p1cI9LFRqaO4ePbiw1HWZLNbqETxfwOcMw/rVPSLRI4HjyhaP7m3k59&#10;M+lYs1i91ra6mIZJW67z0K966jSL6G4lTT4pHtowu7zQuAp9Pxr1qNNxgkYQVtWRSTfu83W7A6Ar&#10;0p66IdUKLHtjON3++vtWlLapewtDPcSOwON1bfhnSZbKEKJFdNvykHPBrXlTKSu9TnYdJhsYDuiO&#10;5Opx0FR7FlOI/lbsK9BS3jlDRywLIpGDmsnUNBtzIPLAj9SBWVuTcT8jjYtLvP7UikkhdbdvvOG7&#10;euK27u+SxgaFGIGPXANX57O9t1Usu6JTww54rF8SxSyRkwwvLH6qOR9armUloSrpGn4N1iPLxzKp&#10;dj19a6+K4LONiofYd68dsmENzEsgeCTPDluADXb6HHcx4kZnkQDghs/jXnYiCTudlF8ysdk00qD7&#10;gx71oQzGS3HGMisGJGu4MeYyvjgk1PpUepWwkhmu0lAOUOM5HfNcLQ2y1A95FNt+UqfWtZFkYB8r&#10;07dqx7uSf5Sq855xVmy+0gb/ADCV7qRWbJTtoaokwMHAI9akeG2u0KzxI3HPFUgzN1bntUIu1WYq&#10;X5XrzipUH3BSKl/oS+b5kLRAjou0ZIrkvElw2mAvtHP3twr0CJX80Mqk96o+MdHh1PS3byl84c5x&#10;1rSM3F6kTuloecaVrUV3LI0LkbSAy+9dTb3k1zb7Y3WOQevQ1wq6eNLuZH4A7g1fsdXbc3l8YwD7&#10;10t82xpDVanb6dfXkTDzMEDqM1YnnjY7kI31zFjq6yymPjJOMH1rWhkUuBtKnPGazcS+RNGjbMzy&#10;Atk1ak8uaTy1UZ9Kqxs/l/KqjHWrFijGXzHGB9eM1F2R7NIgvLG4hG+JQw7qKytQj81OBg4712Sy&#10;rgAnAqjerbCTJA57etXGr3B6I5izha1tmlyemeKt2FzNcNkL25Ga157KK4hwhVcjp61UFgtmu5SM&#10;gYyO1TKaLiUkkuo7sqyALng+taaRyeX9o4PHAHFZN7dBHDM3K9BVixvlkh27sZ6rmjmJjqXNNlkm&#10;kKzYUjkCta3ijfIzXLLeeXc8NwW49q3LK6yo2ke9BSHanZy7WZGAA9ay1MkeN/41tTkzIQ7Eg9Oa&#10;5zU9L1Lc5t5D5ZHQjNXFakSVncq6pNFJOsfBIPT1rb0mDdCEG0LjsOhrkZbG5spGmkVmYjOTUmka&#10;1c+cqZ2kdj1PtW9SHuii1fU0fG2kq0DSyZOBke9eVxX8sV6YYCylDg//AKq9ugmjvrZoriMMDkYP&#10;asU+ENHjuhcJEgYtye5NZ0qvJuZui+e/Q4ptQvmjCTSk8DryKdFKtz+6bcVHzMQK6/XPCscsBMJI&#10;6cjqBXOyaXc6esg8ssX71sqyZHskm7mfP9jLZRgzp0BODitC2mDwFozlAOcHpWEdM1K4kMkqKVHc&#10;/f8Awp9jaNFKfLlkVs4IB6+xqHLubUqV1saF9LIsbeWxwBWdpmyW7zFhjn5mq/dWN08JjUHnuOn4&#10;1o6PpFtptqd0gZ3+ZmNTGSW5fsveEuYZJIN69RUuiTMu7zgAB0z3pBdW7OI0mByeBUmo2DLatJG5&#10;JA4FZuVyV7l5I2YL9WyEwAOoNZuoakPOBMgIzgetc1/bdzAGgVcvkjHvVCT7bI/mTZCk9AMYpwjq&#10;T8Vj1LSbz7RGsYwT65pdQtXUbwM965Hw7czLGoVicdfpXTLflrco7bTUz0ZcqaeqJbF92V8vy/cd&#10;KLmba+BkDtWJb3N1HdkR7pBnBxzW9b263W3zX2N6VEothFN2KaiaUFXYMfUDFRXGlXBG+LO73roY&#10;dPt4iGaYbfU0XLFPljZXXsQalRaCSOTudH1BgNh2Edc85FOfSgE2y4+mOCa6WFpG+VmAb3qnfSLu&#10;CsPmzyDWydyGrFDxFoFs1nJLbqUfOSBXJW8MhcQs3I7n0r09Jrdhtf5weCM+tc94i0wWhF1EEKj2&#10;4xWtGXRilT51pucxcwyQ8KccZyRSJeeTC8M0YZs5BYe3StSW8gmg+dQpB/CqrLBI6jCsCMCvQitD&#10;O1iKOTzrN7iEMoR9rD0Iq9qR86+SdWVonQY46/X3qptYRz26qwXIyFHWoRczQwqjACMNnJ65qrDW&#10;morW+3dvxICO3ai3SI5O7ay8c/yrQt2WaJmjXDAU1bdWiJkXDZ9MU7aDUr6mc0iCbYyE89RVXVHE&#10;aENGWBPYVrSwN5hcY6dfWoZYQ8QPrxRZlqRmaSdOOqW0c0iRqeRuHFXfiMul3KqtqI5RHgblGefb&#10;0qLUNIhnt9uRu6hvQ1zN1a6jYyDCmVd3BHII96lQd+a5ftOW7NCC1tV8NT3d0wcpxGGOSD6CuV0+&#10;83TZkYlM9+a3NUDLLCZUYxnDKo6A1nX9nB5u6yRgZRwrYXBq5NJWZEI80bHTrbqmlgBlbOCB1xVM&#10;BWiPm4HbGag077QlkllJDKzOcK69AfrQ2mXUTq1wcL1Ck81y+83ZESWiQpkhtokQsMDpz0FPe5t3&#10;2qsg7ZPpVSWMzb4GjUHGAB39MUsdhtswsiGNwTnNN02lYaelka9lGHUkt5pzuBPb3roYmtfsiMs8&#10;fmH+HPP5VmeBYnG+Zlyo+UEj7w71q6jYaVNfj7PNtZV3dOfpVwpJMypq6bGTwmS3PzDPbHGK53Wb&#10;8RunnOvynae22ugu3KxsoY8Dg1x+uaU+pHHmFBnk55rpilY1WiLCaom0hJlnj64zyPrVuC6F9AWj&#10;fhTt2k9K5c+Ebq2geZLlpCeu3IJFRaVdXVneJbvIwJfH4ehrmq0numZtySvY9KuXe40qNXwDEpIO&#10;ME1i2V5fWZjFrKpXPzbzz9c1Vu2urWT7QLhzERyh6dOeK57U9XtkaT/TFAJ4x2rmdLnWqNJLTU7K&#10;38QJa3cxvIVY7SVYnIrnPEHi1NSuClqFVumB0rlr+6ZposXr3EcqHYTxg9x+GaTw1prXeopI4LQI&#10;3zHPvShh1F8zMZ1HBe6TSNfTa1HYq7B3+765PvXS6PpniHSbuSea3lkiIBLgZArS1bS9Pt57e4ty&#10;3nDB3HuPSvQvDeoxzxL5rK/GG44rSpNcqsjJxbl7zOX8N6dNrVtJcXMLW7KT5ZPFXduoQThEmGwD&#10;YV2gjNdfK1uqr5O3YTjArJ1K3VbozRYx1IPrXM53WpuqdlvqaWjXjRsI5IxGWXnaflNakU0EqbcB&#10;smqGnrDNCrMAcEBh6GnRwG3Y4csuetZWKjotC2VCSGJZGDt92run8AxsS3f5qqSR5mjm2ZK9COtX&#10;UBxuUHNRIrce+GO9cbl64NT2bAsuWIPp2qkYyX3qMZ64qwnyXUfXYevsazkN7GvJa2l9aSW11Gss&#10;MgwynmvIvH3gO/iE6aXELqNslF3YIFetwNknYSPWnFkmTa3LL0+tVSqODKhPoz44uNP1Cx1n7PdW&#10;8tvLG3Rh09q9X8NjRtU00CRFa62gEFq9I8Y+D9L8SWpE8KJdIMxyqMHPvXkd14L1DSbpmEjxsDg7&#10;TXp+2jO3cUqTi+aGpr6xpi6bpjSWcShhz05Jrzbw7rkLXM9vOmx95Yf4V6dp2n3FxjzbmV029GOa&#10;808V+H5tP8SO0FpIsf3t4HFaqanG3UVRNwvHod54a1WTz/stwxaIqdhNdJpS20t0u5RgHGfevNRq&#10;rpHGsEZXYOQRj8K6rwrqyylZJAEIGSM159aLjqLmskmd6k0fnOkBIReOvP4VFqc00cDNDuJ6YBxm&#10;qeiXdnJLLIkiSc9Aec1ulIp0R1xzwRUQjd3NOdPY87Ol3BnM7eYC3IG0gCpIG3MYWLKydRXorRxR&#10;7VePI6Z61latolpdanFMkgiB4YAda6lXtpYjl0bOURdxwMn0qrdTLbjdIdqjqSeK6fUvDF3DcK9v&#10;jaVzuHQfhWHq9g6r5c8e9iM/UV0060ZEWuFlJBNDjdnoVwetZuu6RDqVu8EyjaRgr1Bp1jtimG1d&#10;o9K2ruykSIXEfKkfrW6bQQfQ8v06ym0mO52x7kRxESP4QelVYrJnnWMgsCdzMRzXWavG6X0ibflu&#10;WUsAOAQtO0mwDzMxXIxj3FcVeVnod9GCtcveE5rHT9PaSaZVYHGzqfp+VdZBf20ymaEOVUcE968x&#10;8UaKkN2LuOScCQjgMdoI9BV3TdYvtKP2OWJ2hcZV+ozWX1ay8zir8znfoejrqUsdlJcNC25FJUqO&#10;TXmnii/urqVbaIf6VMDuY/wL/Sui0vxPG9u9nOTuJ5CKc4rltTu44rW9uNu64uH2hz/CuelKnTcX&#10;qXRehx16Y4ZCqK+xerEZLGqM8yyKwXIPUE8Vq30G6xDF2HPX1rGlMajao5IrtjE0cjOn/wBZzkfS&#10;tLRLgKPKY7SSeT0rPuQSMqMdiOtXtEtleZdxbBB3DOPyq5LQjdm0t75Z8tbeNx13YHWo7zULpVby&#10;yLdW7LjmnzSWVvEEtoJGk5zKT/SsosLkFmkbaPu+9c6imdHO0tya3t2vJctMflG4KFzu9a0LSRlm&#10;UJJE0vZRyfpWTNcERpDBN5QBz8vJzU1ja3eTdIhjHBLhST+A7VTiRzXO/wBBk0+a2ljubNXuMbkY&#10;ucp9Rjmrhg0+83SDU43woCo0ZQfQDvXNRyXotBA9zKyj5gpYZOf1/OpLeZrd4/tDLBuO5SQC3B/T&#10;6Vz6mltDtIp7XQbZlKiOZsDCHkZ6fSsDUdWeS/bE8iqODIh+Ymo7O3hv2N5J5zN5nmSFlJOPXn7t&#10;Zl7NHNdOY5IdpONx5CCt6SMp6R0LX9rzSyLFKkrPn5HlOT9c+9aTm6gwjOWyo2qU459qzYbaDUIh&#10;H5pKgbWZlIBA9CK37bdFD5Udw5jC7eTn8q9KlFtHBUdixZtIluFePPQ7TjB/wq1b3Sspjm2tkgjA&#10;yB+FZRkiiUqe5yfXNW9M3SkrI/lREbhs5JI9TW8tFoc9jau7K3VB50zQf3TgMre3FUBCuw+WjPj+&#10;NlwCfY1ojUbOG2Kxx85/5afNg47VlS35kOwMf9oKpI/+tUN6GkZFKWIIN8sUYI9Txj61m3ck0spS&#10;FW24GAOFxWpeFXC/Nk9xnPFZ95P5KllYqBxheK46yudlOVkZbpdSrh5ygz8q5wWGeKtyO0MCeaoZ&#10;3HzEdD/9ese6vZGbci/OerHggfSqct9KzfvJgzEc5TIFcTgdUZmm88o+dcgkn5d2RVKaeaT5fL24&#10;64NUHvJJHAVhweSRjNWZLiCOTcrEoP7yncKFFobmNiiklYCMfKejdq1bW3hW2H2hWd8ED59qA+w6&#10;mqa6vPMdvloYyCMtw3TgjtUCTsZPu+YRw2Tzj3oldji0b0MiLEIo/OOfvAHjPsByfxqeya1tt0kk&#10;JfPdjgKfU5rFk1KOJVVAsLgY8xSSfyrOu7/LfvLgy8dSm0H61nyNmvOjob3xChkwrBSuORGACPw6&#10;1k3urrI+POZix4/d4H5Csidi4UxyQuP7qAjb+dWNPlkgBZcK3QnAxiqjTRMqjG3Y86Xlc8DBPpVl&#10;Jns9PlS3hUztj94TwF70kHmTTM5kUcYGVGK0LW2njiaYRtKBjcSQAPQVpZGSk2P0ayDIJLiTZGfv&#10;yMOWP+yO9aLXFnCIhZq8fB5Y5dsH71RW8tnGqtK7SBVJZeBj2HtTbK4k8x76VIJJbk/6MigYjUcD&#10;FZS1NIo6K4vZorK1t/3rTN80vmEccdx61jaju2yPuCnHzMW6L7U5v9crX9wzXUuGc54A7D/69U55&#10;WvLlxGAURSBzngdSay5dTZPoEckNrEN7AlwD8wzn2xVe5vTOfLXOOmAfvGqWouWlMi7ztXA9qsaR&#10;F5Qa9uAP3Y3KncntV8tkK+ti5ezXFjpxhQ+VKy8emPWubs7aW4ulYzOz5zz97PatqZpLoC4nAMkv&#10;zY7KM8Cp4beSOLfsEYU48wjn8PWiDSHJXLVtbyLCVeJ5JsYKMxHPvWraafp14YbNrWWB0j+bDFtp&#10;/Ht7VmSNNC0bxyvG5x87kYB7Y962/DWlhme6ubtpmLbkXOBn1J61EnoVFFnw5qraXfmGa2byyNjb&#10;325B6GuibxBsmjRYdoQYzLwQg6c965zVNPa+1W3QyW0jAguVB+UdgxPetoxSWzSzG3jnW0TamQMH&#10;2Ga55x1ubRYzW7WW406SVRaiOV/NaNumPUe4rP0pLNraJbmGEq3zFx94Y6VFdap5d+kkcXkAxdBy&#10;N3r6Zpt5qVnHbLcLGsk8bbTIg53HsanVaF3ubsOnyzBbi1DLAyl0RjgEfU81z2sXt5a2rWN7bWmI&#10;3ErbTuDn0NV9T8aEKLb94YguE29Se4+lcB4juFadrgXszSS53gnt6VtRpOT1RhVqKJJrmrSS3Eit&#10;iK2LkrHGAB+Fc1dXXyOqMSc8H1+tNu52dQXOMehzxWfPKdwxz/OvUhTSR5s6l2I8xxhhuPTJpY8t&#10;0NR8sQ3QVNAh3ZBwTxWhkOKbRjkk0Rg5PrUzrsT1x3pIhkbuKkpCBW53cVc0+PLE84A/Cq20u20V&#10;oRlUQRoMgDk+tJoLoe7jhV4HtV6yVpHHp796q28TSHceEH86vLtDLGmN3ftis2UEzM0gXlUB5x3q&#10;wqIqJHGCWbAHHU1Ja2jTTrGCAufmY9h61uWtvBZo8hiM8gwI8nGKEOxb0DTILWEXFzky/wAESckn&#10;sM1sx3EyhofMMbTEB9vGR/d+lZVu0kNqtxOw3k4CDrzWroMNvJcme5V3dCGKhsA+xNaIyZ0vhvTW&#10;kjiu1jjWN5DHFxy7d/wFdXdQ/Z77JUSvtAYjuemPwrP00yPawQxNskTLYU4Cg/y4rY1SEPHGkWQi&#10;x+WCo5Ld60Rk9zW8KxrNPvk3LHIxUA92Hce1ehygOsMbHHzKOB3x1rmPBmmBLS1gbPmQIJDn1Ndb&#10;GrNMCeGBzRbQb3OgsIvLhXPXAq12qOD/AFS/QVJ2rWK0M3uZ2ruvkPGwyduRXm+vraXzbpLcGSL1&#10;HNeja/P5FsH25GfyryfxfdQi58y3kIV+dp7HvgiuHEJqRrC1jAv7W3ilaZIFU9wOuKoXl1CY9zBd&#10;nr6VrTE3lsIxgSH+ICsa7sXt98cibo27+9cnPdGrVh1rdMZAIpAc9BVua+kt2PmxnaRxWTY6fbo5&#10;f94oI5G48VPA9tbu0chkl5Pybyf/ANVSoJu4Nk09/p9wVyQw7spAx7VoXAtlsTJAwHy8HNYNpb2a&#10;Tt5dmVRs/Kxzgmtm3t2CBPlMZHanswu7E+iyW7R/LJv396PECRtamNLhopEO4FTzVcKLWYRw4yeW&#10;HtUmoaelx5Tib5GPzUSjdkq7RDo91cQx/wClLlD0kA6fWteKa47OCnXHtVf7G0SKibdo4GaikuZb&#10;e4jaIIVJCspHNc9Sy2NbGX4h0+4kmM1i5kaQfdHOK4bU9L8QWdu00ll5q5Pyle1ek3+oTWchxbjD&#10;HIYdq5a/1W9urt0kbycn1r0sO48uxhKOuhwd7a3V9ZCG60tYWlG390cAVyNz4P1C3uGjm8uMLznd&#10;klfevX0U3SyQTsPqg5NXo/D+jy26Tz+ZJKo5Bbn8q09pGmEoczPP9G8NsmmwGG4a4RxywHTFaFno&#10;cVtebvtKOTjClCATXoUBhjsza20PlxhehXnFc9amQ6vJBKmUycfL2/xoeJl0RMrJoZYaPbXBm2TJ&#10;AWIyM5Ab+latvpeoQssNvcQsueSR+ldJpVjp6xl7a2HON6nufWi/kkhcH7PGo3fezxin7dtaCatu&#10;R6Zo8yRBppY2zyeDSS6SDOP3gKHqDV+G4ygKP8pHGO4qK6Yt+8z93k1yzqTkbKMdCPWbFY7BisOV&#10;A4xyQa5ZIGkuSYo+X+Ugiu0SdTBnOeOeazjHHG8kiHAcc4FOhPl+IdRHmHjXw6FuftSoTwVZRzj3&#10;qbwtDe2caweXJ5eMDuMV6HHBYNMPNwzEfxDg1dj02zkAaMFCvTB6Vy4jEq5NJNXZyenx3axs0iuv&#10;zdD1Fb1ncAKC6FTjByMVWmhube5dFO4Z+XdUQubh5fJl3YPr/KsdZK9gUzdi8h/nVkPHQHimFo4X&#10;CrgZ7VlrD5bhldl7YzUvksxJDEt60o0x3NIKP4sde1U76FFl+0IpHrzxRJBKiZjcsf7uaiNx+7Mc&#10;iEE8EGqlBxEzR0rUoGUwgFjVoyCRtp6GsW1kjVw2zBHSteOaOZDtIBHWo5S0rnI+KvC63G+XcQGP&#10;ylf61yWn+CtUDSeTKFBJyxY4xXq1x86FXwyntWNO00f7uIlE3dBWsajirGbjZnB/8IzfWN0DNdM6&#10;g+nFdFpp8sBWl3N71tRr5j/vE3CqGraQnEsB2k8kZpKfMzSMnGJdt9QhhUo4zxuU+vtUMWqym4Ox&#10;VCMegrFtVZ5jDKp47g96vgRW7jcpx9eta6WsLmvqdBHfQdJOAakuYI5kWSI1mxPBIilFNPa4Ea+W&#10;rnk9MVjJWG3dFiOORVwzf/WpJiChVjT18xkDGOZ93XAp8+nMYt8e4Nj7pqbXGro5HW1xLv3cdDzU&#10;NixBLrg4HFWdajkhfdKu5M9cdKzbfVLJYpI1G2Udj3FC0IUkmyzIwklMkiZYEfhWtFNsjGG4A61h&#10;2xa5m+XJ7nFXLqRo4ipUqT61tF3dgdSyNu11qGPCyPuGccHmtKPVMr8qcdQa88jdTN87FeeoHWty&#10;PUxFDuhO8qBkN1rR05IIVm1qb15cQ3MZEqcEYbvXG3lpGt2HiJwDx/8AXq3FrEk9ziSIBc849Knv&#10;DG6Ep39aacuoc6nqXrKTCgcZx24p8skgjAALfNwBzVWxyyr83IHNXrZxAdzg1zzdjeMb6l63uXVM&#10;MOMcg1WuZLWUGNot+fXtUN3cCU5Y/JTLdo8lmcAe9Y+1NY002UbmNIUZdu30yK52406Zrlp4m2jO&#10;RjjFdRqUke35WDNjgGstbhFYsTtx2qlVuaqyFWGVkDOuGxyBxVHUYHkTBk2joa0L25/0cmNiMgYr&#10;LhM08hB3HPTNNSYmoyepV07SlW8WR5Wcjoo6Gu2t7WKS1C9eKwobeW1lEkmF6Y55rYtr2NkwuFbv&#10;V8z2MJRilylO38KRG9a4fbzzk9a2E0bTXAjkiDdulFrdbTtY5/rU63Shx0xnrVLmMo2SsT23h+xj&#10;2iGFVA7kVna7pQV90aEjPJ/xrctr1NoJ44p80sU52kiq5ZFGBp2nQ2sXmogyQc/Wsy9+1SXkflMV&#10;57DvXUzWhRRsbINZd5pM043RzFG9R1/Otk49iJKTY9JW8kRXWBJ0K96ozRvbzGSJ8A9QTUMmk6hH&#10;IGk3SYPXdk5qHV5HSAiaUg46k1EpLoVbqaEd0zcO+DnqBUN9crnn5jXO214Yyfm3DtzTBdTNKVQq&#10;/H40RSbKlF2Nay1i3kdVjbPO049e1b+Y722FvMMr/KuP0G23Kknyh1PeutgUoNykkdqyfdHNCTvc&#10;5TxFpZsvMKsduQV45H1rEj8xsbWz6Yr069aSaz+W0tLpMZeKZecexrzvUGja5ZrWAwIjfcz0P1r0&#10;sPUU46vUqpaSuiSzuZoZFYuRIDnOeak02+0ybWZLLWAY4pBuSZDgqf5GoYwkqhpCySZGc9CKh1u1&#10;t2DAgSgL124IPpW9jDlbVkdBqelxaX5NxbXyXEEvKOv8Q9D6GpIlW5i+UqOO9cVaRpaIirNOyDPy&#10;uxwK2NL1JVmjMbb0LYIz0qZS5VqDutTfSx/d/vSfvcEdgah1vR5tNlCu4ZZAGUr3FaUs0e0BcAkc&#10;is/VZLmSJGklZhF90k9qIzvqjSCVjInG4MkbYbFVrKC4lb7hb5s59q14ore6B8vImH3kA71paPHM&#10;sLGCMO6Eblx0pznZEc3Q5DxLpbNbxPJGyIshb07VwWrXwXVoUVvlVgCP0r6Ams5J4/KuoImiccgH&#10;ketcBrfw0jfVjqWkyearMN8bnOPoO1Qppr3jd6w93cwo7uaBBGjAb8FR79qm1TXYGnggnjdbnZyw&#10;TKt+Na+q+CtV8mG/j/deU2GVu/8AjWNeafbu4FxMqhG+ckce+TXOnZqxi7pXRCJldPtAjHmqeCB0&#10;qxarNqZVFcqO+RyauNPo9uI5BJFEDwWDZz+FOudQhs7tZrZo3jcYOD9010Rd3cSbtct2U81nC1k6&#10;hVQYUqecU/SIF1C/eMXQVgudzcEVpabNb6hFu8tJH/pUtlYwJqDNDAyykckDnFUpLoWleOhXWB7W&#10;4MN4gmHPPUVl38cQvMRpiNzx7V0c6TeaUmhbjqcdqybyOFmIKMMelarULaWEtgfJeEgEdsVx+pWq&#10;R6hJJ8jYP3R1rqre5ksrlJBGrA9n5FS6uLO6mMws4odyfME6Z9aS7BB391nlPi/Wb+INEqMkOOuc&#10;81wl7KzRg7yW5r0bxBaNfXVzp8G1miUyoMdB3FcUNOEswWRTEwPzLng/StYqKQqyZbs2iuNEsz5g&#10;WeNsNx2711HhlltplgfJST1659q5loYLedYYxgED6Vo6bqEUeoW63EhXy3O5x0ArGpHTQ5Z3UfQ9&#10;F1bRtUvLGF7Mko4IUHmn+A01mzjure6s5mdThQecf/WrstDvtPt4ILqKYvayKArDpnHJrUuBDHdx&#10;3KylUb5pSo7dv0rz+fTlZcYqaT6lLR0vPJt4zBKV6MxFbl3p6FgNjZccjHWp7PWdMUqiyBkPQ9/x&#10;rotLuI7qF3QxyGMdV5IFc8m77Gy0ORhtbu3lEEStGJQCN68E/WpRDqEMhNzDlc8EeldNLeLIF3Ic&#10;/SiC4jI8qTDK2cZGaVy7GdbRSPa+Z1C9c1YhwHAyQCK04lhWIxqu1T6VBJZqwGw4xz9azBRsiusc&#10;sZ+ZV2n8aaGcvtkRQWPy7auSRMwGc8d6iGI3AddyZ6n+Gk0BNZMwDD26UQyqXOeME0lwdu2SHLYJ&#10;Jx6VD96TzAvXqKlLUlFxlXPmLgetc/4y0s3MaTKcZYZOOorbtzuyHUlfSma9cQjSmVkB/ugmtqcr&#10;M2g9TgFk/s6VQy74uc+ta97aaXqWnfdjL+4+7WXaT2882JY2YZwRnmujt9J094zJFJKH2nC7uBXW&#10;ot6omM1eyPJdc8LQQv1ZBuIXYOh7fWk0rQ5Y3E7Tt5TgKdykYIr0HU0hSFXbBKyd+cGtWeKxXSkm&#10;aNPKcclOoPpWk5LS45Wbsef6PZx6W8jxyhyzZwF4/wDr1u22pSSZfdt2nBXNWvtFnuJijXHTOBXO&#10;32pafZ60J2YKh+V1JwPrSlSbV4mEocup0Opa7bWNgbhrggAbgp5zWLbeIjqAivoIpflPzYH+ea2J&#10;9J0XxDbmFJlAlXjPr9aztK8vwdDcaffx4gDHbL1z6VMaatewSbaXLsdnpWrSTWSvJEVz09aS50m2&#10;1QZ3GOQ8ZrndH8R2t4v7nhR0yuMVdj8RW8LmPzAG9ayur3RUJablDUvCdzbOWhVW9PQiqK+flLWb&#10;I25ABrsptYt2t43uCWSRgoA6/WsTxRJaRgXUJV8j+E966o1JW1HypvQ5K9t1a7jkOVUP83HOKn8J&#10;aePPdJZUXzXILkcCkOqQ3BRDb/M7BSWbG33q7bjyZ5LVELKxDBgfunpWVZrSR1U5Xi4kesW62l29&#10;rcRxygd8ZBHqKz49Ilt7lC3KNyoJztH+FdFp9uP7RVr6MSQ/dJPatS50Oz1SZEtJzmEbgit0rdTT&#10;3Od3uzz+6/cam26NEVVILAfeFYWs2sNxLDbwNvXBZjjofSuo+JHh3VbPZd2zNcxIuJQg+bHb61w+&#10;mXjNM0ckbo4HRutXUj9pDcnB2aIfGk0MNpZ2cEaqY4gHwOST3rkXVdxD5UfTvW/rRM967srYXC/S&#10;sydQIs+1KGxUn0MqdVRflbJ9abCzsBtJz3xSzLvO0HpSwb1I2r9eK0ewrDwzxyGTzGB6AA057h5M&#10;lucj0puwn5mbioDI7yeXDnJOOKzZS0LcFuo/eySL04QdT9a1rbV7hIxHG20N17CspVMe1CdzHrj1&#10;q6sIikUyg+pGO1Zy1NIotxy/MNszebnBJPGPrWlb+dFdi5lNqXVflxDuU++Dwax45LVbny4I/Mc/&#10;3+VArTvLox24LSrlRhUCj5R6VNhtlq7ukmEiPuZnOTztA/Kl05bLG6aA/IRtQfeesWG/t/N8x45W&#10;J6HdjHv6GpUuN6qzSFipyeMZreCsYTdzsbPyIBJLM0sIzgRAfOfYD0psVw8kpyvlRAZAPUe5rH0q&#10;5MkpkwZHzjLNyvvWmxjYAfwv6d676UtDimgVlursx4UIBksTgke1X1uFt1VLf5iBjmqkkbRqDBD8&#10;pUfN3NT2qtHGssy7GJ4HFbcpkWZt7KHmOFx+FRC4VRthJA9BSzrJIpyflJ4BPT6Unk5O5lKL6ZqZ&#10;IaZFGcK2MYz27VR1CUMBtXJHXPrWheP8ojG3I6D096y7jOCBknpu9a5pwN4SMa5ADEtJk9cIKp+W&#10;GkyOp9TxWhfQEEMeWOapPH8p3J+JrnlBnTGRG8awqx2x5boxORVVp49pJYM/qM4ouG64YnHY9Krg&#10;LjPeo5C+cnjuGjYMSSue+KZNdPK37tsH24qF13Dk8dqYcQnlGYewpcquHMxbm4ZEZSFbOMnvVeG/&#10;8pfljG/HVjkfkelTyqJR8qnb/tChrWLYQ5fHXag71dkTzMLWaWZ9xjLKeS+PlH4VqRSSGJd65Prg&#10;CqmmKk5EUcLDAzgnGKvom8NGAXKDJAP+c1m7ItNsiMy28edwDFvl+vrVpZCI/MkZgCNzFf61Qhha&#10;eQzsu1IzkBuv5U+YSSgbAfLXuOlJofMSR+ZeXG1FfyT8v1ras0tYWLT3GBEoCoBjcfTPase2MltF&#10;5w3KTwFPGfcVn3EjSSbcfJnj60nG5aehrXd5NdyGHdld2MgdRWpIY7KzK7SJCNo2/wAIx6d6qeH4&#10;bO1BvbiNnRV+Vd3GfX60ya+uNSuwnlqkTHAUcms2uxakWLeO1hjN1eSTKgHO3Hze3HrWpHb/ANob&#10;PtESxx71PkRDaSB0BPYD9aTSY5hsihjEQBOcRhmX6Z7+9ad7NbafEfMZTKo+Qb85c8c+tYzZpFIQ&#10;6bC2pulywMMJA2xJuLMew+lFzp80t68cimNVOdxGQg+lT6PcWmmql1qEitOqfuYEOZMnq5PY+noK&#10;LTU2ZZzFboJTkfvGywB9D6Vndm19SW20u1YH5Xl2r80jjOT7CtGSVFtkS3DIdwB4wSOKg06S6RFt&#10;7hkj3DeflJZh261FeajPbWRS48qVd2F8vjbn17mpbbKWhqpcGGYTCOCGJQVERY7j7tmobS9E0jWh&#10;KtIgLbpcgKM/r6VgRXjO7STTYL8hsHnjjNZt7rFxC6nK9Nox1FCg2JytqTazeRtfvAsz7g23Ccrj&#10;8arQ38FkZPNkV2JDbPf1Nc7f3s7TGWSba4PVc1hzX0jO25sg55NdCoNmDrJGjc6j5d3NJG5YMThc&#10;8KD1FY93cqWIbJ7etQyTKyvt61HzjkYrthBI45z5mRTP8xXIwRUB7559KnnX93kYAzVfI3hR3rYx&#10;vqKuQw9uTV63AK7/AM6oKD5ijkljjFacSYiIxioZaIpvmCoeKeq5HyiniMSHpinlfLi65pNjQkSf&#10;MB36VfgjXPSqcTmMfKfmbr7CrtoTIMcgDqakC1H8yDHyqPapE8tScEkk9T2+lQlmYbQCB0q/Y28b&#10;typIHUGs7FXNHTod6qf9WBwSP510lrZ+ei7VHlKQXZuCao6RbrK7yyMEhjXLMR37CtnQo3upJIVV&#10;Q2MgE8KK0jEhyIQy3UplFmUjj4g5x+IHf611FhpwOiJvCxq7hsYySfrWJpdq95qSw4xGrfMc9fpX&#10;a3Eq5R7cArGNkRdeF4q7Ec2hIbxrPT/LjXEjyoQoXkRjuT9a7q3sYnnt9sfyRRBuOxI5z/jXExqr&#10;XFn5MOY44xvY84B5I/OvRLK6ie0NxjBOECr71SRDehreHENtel23fOwx9MfyrpzHIs+QvHfHesOG&#10;EfaLaMjay/3ehHpW/prGS5eRTlGIUgdsVTJNe3XbEAakagCkYgVeyJMDxnIf7JkVeuMj614Rr13K&#10;kjzMzIwPzAjKn8O1evfEK68m2YLIFLDAOeleO669vfZhuHUSDqycbvwrzMRVszami1ossk1sJPtc&#10;Ikx9zODVnMkwaO4+ZT2xVDStT0uK28t0ik2cDZg8+9ab38U8OIo8d8iuJtvVG/Qnt9Ps1A+VlJ6k&#10;nJqC+0uAbpYACwGSw71etnRoQrEZx3rH1+6+yoCsgXJ4IbFEZyvYHFWMm5iuVmkZnDI2CPUVNpDX&#10;Ecrbpgy5HfpTJL61mtSDdYlPYjvVC0uJ4rrbJ93OMjuOxrZslKzOmvUZ40liYM3Q46getZ2rXstv&#10;apujZmLDG0Z/SlhuJo5RK2TGe+f6VLrNn/atlHJC4V1PXH3h/jTi+jKa00NTSdUhkgUXClsLjOKs&#10;j7O8nmRoNwOQe+a5W0gns4EifMhHAb39K0LKO8judp3bDyNx4rKpHUq90TazcMsjmZ1CjsD3rh9S&#10;ubPziwkZiTyoPIro/F0Mke2QbSMHv3rzgh7i/wByoQwbgnoa2oNGEpPY6rTkXBl8x1XPTHNbkl1a&#10;BEFjGxyvz5+YZrAtrxVjEEvHoR2qXTXe3hYW6tKCcAA9D610zUVqZPmvZG2Ji8SgblZfvDPan6VB&#10;ZGZ+XSRuee9cwt5dxakYjDK6se46Gty0tbmVvMimwR0yKE0kCuzpbO3CqbmN2ChsdcVFMJ76Vo0Z&#10;SAfkx3rJ+yXwtXjaZs7twwelTQ3Yt4VlD7nA+YA45rWNNdCHKSepppB5Eexm2kdx/niluby3W1Mc&#10;rqpPTIzWbNqyyRleWZvTrVW9iMiLJKfkx1PalGKe5ftdNC158Bt38qYE4znPGKTSpftEhhPDY71z&#10;utXKw6bNHaQs0hUgYGADUXgD7XBGZ7tnMgcMu709Kwq0uprCSbsdhdadJGwaTKgj1pltL9lYuzMw&#10;HUnmti5lW7tV3ZVWGcg81St1it5yWffx/F3rjq4dSdhp2ZXvJ4LhDIvLVk3D3AIk6AdDs6GtnVWV&#10;tht41VT6CqUAuGcwXCZhcZXHrWlKny+6yGrsz47maSZchPfJ5q8tzIGHQY71Bf6aqqzRkh6yLua7&#10;so5N8Z2AZLHkV1xoIlT7m5LqeJVjYruzzirKxNcbmTG4jrXkqa9dSayojDyDfgccAV6do00zWxeR&#10;trY5xXLWptM1g1JD5EuokYNGCAOCDzSaTqTLMwmiyCeo65qyZ8n5hmsvVXhgiEiEDJ55rPS1h3a1&#10;OpgW3uJAyttBHK561Jc6YOWR1weua5HTdUJJKP2xXUaZcNPCG8zePfrXPNdC7J6lW7tfsyZ3gp6i&#10;s+diDt6j2rpdRNn9lwzKB7muE8Sapa2AAjcnk85qIX2IlZblqO1j8/dzk45zWoui/aFzuBHoeK4L&#10;T/F1rDeCO4dQScqfWu8sdbs7iBZEuNq+hrZxkncuCi4k8WjvbNslZtp6MBkYrSsNLs1O5ZA/PIDd&#10;6zYPE1pJdfY45PMJO3OOKvyeVbRtJtVCeuDW8Pe+IWyutjWRIohtWQD2zS+Wm/5iD/WuWXVbeaQx&#10;rJllOAM1divHOMPnB6+9ZTpyWo1K5o6ppNvdxbZIVYetcheeDLR5iVRRn+ErjmurtryQH95IWUnn&#10;npVkvEzdMmoUiuSLOS07wvNazDIzGPTtWhf6RDLCfMTaR0OM1vCYLwMZpDN3ZRg1SeonBNWPK9Zs&#10;280hYiuO6jt61Sj0++kBaD5xjmvXms7G4bzDAm49wMZqnNotsrloV8s9cDoa3VVsyVGx5IDPBNh0&#10;ZSPbitm0bdCWfHtW74j0NCrTL8rdCBXLQyLFJtYk9ua0U+ZGd+V8rLdpJKLrerNjPI7Gugtkt7ph&#10;ukwx6L71zclznmMhR6YqzpshhddzbgTyTXPVS6GlKfQ6C/09YYcruK46+9ZF2qiD5SyfTnNbUt6s&#10;luVJJGOBWW0LSN1UKfWuWVjq5tbHOPcGLIH7wg9c1SeSeWQFhtHYVv6zapaxO2wN7jvXOxWsrOZD&#10;u5PHtThTRPO72LTtKsZ2kt2qmmqSWcpLYA9D3qae7FtCUm69iKyobc6zIDBlBn5yRwPpW8KdxOcn&#10;pEtXXib7UfLHXPYdqfYanP8AaN3OMdMVsaX4c0ezQPOpkfr161pOtjGg+zRxgD+Ej+ddCUUtCXFr&#10;WT1K1jqOTvbIq/BfJLMBkLx3pdLt4ZgXAUepHSql1ZLBcF1bIJyK2pUucmUuWzLep6kLS33LJj2z&#10;WdpfiRzLsclifwq7p+kjUpP3hCxD7zMen0qe60PRbV/Lt5QJD03kA5ro+q2WrMvayUrl+LVPNgBD&#10;DJq5p03mJySfrXJX8NzarviUyY6465qlD4rhtXWCZyrZ44/nWEqLj0No1431PSosMCPzrE8SaCL+&#10;BkRtvHBBqppmvGaNDngjgnpitiOc3SBFmGD3Fc0qXLuaStI88fw9c27GMO7gDkgdKhWaSzLDYAx+&#10;Uk16g0CIm0qGHvXP+IfD0d9GXt22S84BHBpqry6JEVFKx574e1SaG/NvcFtgHJxXoFvPttx8xIwC&#10;DXn6rGdWjeRghYcgjrXYWcivZ+WXGM5z7VnUsc6XLNrodNZXCNCHbGWGPl9K5bxVB9nV7qFQyMwy&#10;Mc4resjGqRMOVHUUyYQ3Dy28keVPTI6U6VRRZpGdo6nFapaqqQzRTB1kXeBjkZ7VXtZ47gOv3to5&#10;HeupvvDb/Z/MgkA2A4jx0FcrPaXdkxl+zsrdAccGvShVUlozNxejHRpG/wC7KjB4yRVaXRxDJ51s&#10;djdcrnr71DaXNwFaZhtOeh6VtnUbWW2BPytjnPY1d+5F76EAvriOGIyDLDrkVs6XeC5dYyM56ms2&#10;fU7eJAieXKMDg8c/1q5pOoaWv715YopTzgHH41lUkoL3RSdrWZvW9rDZ3LSQx4l25ORwR61NbanH&#10;E2BEpBPzFev41ai1CyubYtGySHaCuKyljjj1R4flKMvmKD1wfSsqUnL4kW7WujWaR/ORAwxJ9wkV&#10;Tt7PULXVzdxhSrg5wfl/Kr4hWayYIuXiBZB70mn3rvpzyXK7Nq/N7USn0RSXMtS/JcSKojmAZXXG&#10;3rjPWuM8WeDbe7aW4td6RsvzoehNddb3EM1uoxncPlY96twTLJmKQAnv7is4vlNIzS06Hz3q3hoR&#10;yCUMxaM8AnoPpTrS3VrJg+V25GRzivXPGHhdbpDPpzIrHgoTXIWvhS7sxIuoMVU/3RXTzqS0JqxS&#10;aaMDSJJrVf3E+1+xFXYdTvYbj55GWQDnHpVLxLoN9bwGTT3eRlOR2zUejNcPsW8Uxsp2AyL+lKdN&#10;pXRUXGOjOottamN3E9wxbPGTTprhZZpdi4UnIHpWno+jwz2aSNGpkRiuRzzUGo6LNbu8keQ4HC+t&#10;Ok5NaGN7ttGNcRGWZU3DKHcBRFdQpcoZgWjXIZPWlcyswaQbZNu1iKq30O60YqNxrZJ9SranE6jq&#10;cWn+MBd2yqiSRSRkdeoOP8K4DU7idr+4VA4YMcD2rV8SBY9WGwybkbo1aen3Gk3Rge8i8m9hkC7+&#10;0iH1rqtZGNabUmZ3h60kns0llZXjzyp4x9D2NXtc8M30fk3ttFvs5TjJ4KeuRVq48OSXmuSaRoF/&#10;J9lX95842gH0967rSNE1qzD3Et0XSKIgxnBBwOuK46suV6MyTesdzofhx4Vu10a3klvIyoAYROfv&#10;fhXT6i7xXRtZrfYDjG0cVh+G9chnsgGyJoF5CjBA9hTdY8VxSXVufKLjcELA8j3IrzuWXNdm1BRj&#10;E4zxbfX+i6stvabpEkYkJ3Fej/De+kmsWlk3pKyjdk4rjPEkM1xr/wBpmh8yJkGeOFPaur8KRzfZ&#10;yjsST3HUCtKtuTQK0L1E1sdnb3i/bMTZHGPb60XTbJSyN8mOKzGEi3FuMZVTk/41o6msaRDgqspA&#10;Vs/dPp+NcuxvF62Len333I25Oe3etISANuVsD09a460vRBOI7m6QsrYjOMceh966SaWNoFeH5mI5&#10;FS7CW9i5Jc4YLt6iq9wsi3RkUFoyMMuP1qJ2IQMq7iACCe1Xre5DSDjqODUtjIgz283UdOh9Ke3P&#10;7zke3pUmqxi5tg0OPNTp6mksikqeSxO/HINQTZAV3crjp2rN1vdJaEbQQtTqzW8zxhyVz0J/lT3e&#10;CRCpwc9RW8FZ3NeVnn8Oo6cZJYZE8iQHAYHr710WhzW9vGAZRIpH41yfxJ0aYBpbGMRsp3bl6n3r&#10;ldK1bU45IY2kJCdT7V189o6GE4yhLU9HuPJXUpIZmCxy8En0NVtOYpDeaXJIWcAmJs8Gs661IXBi&#10;mGC4AyT3pbvU/szRzW0CyMcDBqqclIpvW5k2ElxZTTx6nExtyTjBxx6iub8WwSSgpbfvYXJ2yZ5U&#10;e9dl4jZ9WsBboht5TyTjKn2J7VzyeH76OKOGSVdpzkhsjB/nXZCQpWWxl+D59U0i5UT3ALAcAngj&#10;tWlrfiV7qcx6lGGUMckfdx/jU974Xkto8R3UcrAglScFfp61QfRL67jkj8tGVfu46596bUTNQ5di&#10;1pepQs/+gsNu3gEY/Or3Dym4uQqqpGceorH0rwhrFxPthUWbAcux+X6ZrprXwNPE0bXfiNucbo0j&#10;yp+h7V581Tj1GlJ6WNqwmj1OxSOGQEdBkZIrRbwzazNGZrqSJ8ZYDkN9abpkOmaaRb29vtbqXJyc&#10;n3rWlumQoGRDkZz7VhLEPaJvCLWrM0eCvDd7IUeSeGTplXK4qtdeFtQsbxBayCW3Ixuzk4HrXRzT&#10;Q+WswiYOR17UWeoSKh3twG4z6VPNK2proYUXh/WLi4xuAQHoR94d6rHw7daX4iN/DdypCy7ZIux9&#10;a6iHUTHIJ4iCuTnPTFF7qNpfzxWlwMZIyQcZHpXTRrWdmjGpFO9ySEWl1anzASp7MOtch4t8JaTP&#10;az3lpGsEyKXyowK6y8gSOMw7yNpwCOlZ2q2001qtsjAiVsMc9AOea1nJx+F6DhN6JngPiG3ksofL&#10;ddrkljkc81z/AAYzk5ruvihayLespXYTj8hXAwq20qMkqMmtYPQ0nHVMo3SKOV4/Cq+4Jj5jzVu4&#10;QgHIHX1qg+7HParIFlLFdvIHWrVgEjJywGRySQKqiQgdx+madAx3bSRluPoKl7DNiO5it0IgCb2H&#10;zsRkms6SRnLAscnvSkgcA5HY+tPjZVA2/fxk8dPxrNI0uyW2kkjgCxvubsOwqvIXYknAbPPvT57p&#10;NoGCR7HFUp5Gdw2RgdBVxRDJzhjlpG9+3FT2spBZY2OztnmqKncuW79K0Y0gjVWjY/NywPUHvzWq&#10;Rk0bWimSR1g/ik+6emK6u3tiXHnL8oHasPw1bln83lUAzk/p9K1bu7CwERMCD3z29q66Ssrs5Kju&#10;7Ibqt426MQklfugDp+VW7JolAaf95NjnaOF+tYBkklmVdx2Dkn+grV0+MRxkKWy3Xd2rXczaNR7m&#10;H5d0JLZyA/T8qbJLIMncQajCxn5M5fH3iKn8tc7mcE+w6mizYyqYwR8y8/rULw9WK/Q1fA+9938O&#10;1Vbl1VGJxxUNJFqRlXiAJvcDArJ1BiYSY+/qK3LuJpYy8iYyOmMDFY13ExUheRXPNG0GYLJhidxJ&#10;PUU0kZ+YMCO2MVcniz8oJqB4ZFI3n6Vzm6GQAmYbgCuf84q1dLDjdJL5bccFc8VCWEcfAA/HNULq&#10;di/XJJ5pFFp5o+FQHHcnqaIgZXwgwf5VWhAIxnmrSfux8oJJoswuSJuQHnL9MnqKhuJnCYDEHjJz&#10;VqXbFbhmHzMMgd6zCrH5pDg84AosmGqLcBlYLHuLBueT1qf51OyI7T0yDjNVbNJANzAgMcLnvWhH&#10;BG0LTSTIDnaFIOT64pAg8i4uZ1aa7PA5P3uPQVWugiyHy8lV6butWZpUwyxgqvAUk8n61RnypVer&#10;E0kUy9FeTT+RBlUCkgdhk9zWhYXFvaXUvmMJIk4KL+vNYUStG2AwJBzx3rWsrZpMyuyKAM4J5JpO&#10;A1I6P+3E+zn7HB5KkYUk5JFY82prDcCZowdh3bSN3PoaXVGSzg88uBI/3YwOQMda555mmfEayH0G&#10;eT9fSsVTRq5m5pzSX04uQj+dI+ZGwcKvbFdNql1a2Nrb2Nusb3LtufYeR6DP9a4zTJWQhWkaGMMG&#10;cqcdO3vS3NxA0pCZd2bLM3AX2HpSlTuyozsjtDfMoN1cTplVOR948cYz3rJGoLcGWe6nEMJZjHCF&#10;5GO+awp9QxEEDZUKFHPX0FUZruVlIwN3uelJUhutY3/7ce2+US7snjA+6O1Y13eeZK8xYkMcj0rL&#10;Lsyjd6c81HIzLGdpyPQ1vGkYyrNjpbhhuVnYqeQCaz5pGY4XgdeafNvmG0gDvxULna4U4z7Vuoox&#10;chwx1HXvTyyhRuYAtx9KjBwT+lRu2eD26U0QxZOcc8VFI2do44pzljjjA9ajjj/enHQ0yepZs0y5&#10;c44GAfrVtcb+G+UcdKbGoVFReQeSakJYHauCKguw/nHynmml+Qp7e1OhO49OnvUyQmRxjHX8KQ0N&#10;tYZJpSSMKOpq6MKwWPGAan2rDEVU5yOMVFbRs7FtoJHT60myrFy3jjc/PkKoySDmrH2jcQlvGUUe&#10;/JpEjESBTyzDnjpWjZWY2rKSOeQPX3oSuSy3pMMyW/ls7IhIfbnO410Ok3Udlb3TBtt1KnlR47A9&#10;TVXYLSw81ow8gXdt/pWXZuzzqxYiVj3HXNauNjJu7O08Jr9lEky5MsyGJOPur3NdPY3iXMeyPiOF&#10;BgY6k8VyOiTSvZy28cmLl8ALj/Vp3/Ot3wwy+cv7w7N235RwRQS07nS2Vu3lW9u3LSEJM+ecDkAm&#10;uv0hdiw2Dcu0u5Wx6VgeG7fzbhydwimBKknq2ev0rs9OsWFzbXJjIdYzx6NnkVSQjbGU1C328BFH&#10;Oa6PSbfaBKON2SfSsAW5a8UuuRwVPpXWWcflwKo6U1uLoTdqo6ncJFB80gQ9s1ebpXEeNNSEcBjz&#10;zuO0kdD6VNaXLERw/wAVNUlJEYIA3A5PY159O0UyllYq6g59DXoCXlnqMZt7mFH2Zzv5rPn8N6VK&#10;48uMRejK2BXi1pc7Oin7pwuiWfmeYisu5mz8uOBXZadpNxDCHjQ7fbtVW48OGzvlmgAVehxzmujs&#10;cQ2ynkk9RuziobexqpIzngl4Ty3Deo6fSuR8ZWOppAZIreSYKc7B3rvl1IfaDEYmJHIIHFWE1S2k&#10;BDxkrnkMKIysyXPSx8/yeJGZjC2nTxyKcEg56e1dRo2oreWShiU464+6a9FuPDvhfUt8zabEkrdS&#10;gwapReDdDtY2Fm08SnPys24DNXNxlqhU5tP3jlIPMjyFlMg9R0NbumXTlTBgqx5XcKy7rR9S0meQ&#10;qpmgYgh1O78/Sli1hbcqtwqksMKTwR9fWmm2y1JFl5Lj7c0fAQnoa1FJFgWZyrr0PtXLajfPDdJM&#10;kfmxyMQ3B4961hrEf2NGaFtmQMgZx9aVS7J6Mi8SPnTCVBbP864FJZ/NY7VHOeeD+VegaxqdrFaN&#10;FIqvuG4Y7fWvMNTvXF6xhWQox4BFbU6bscs3adzWtZdzM0zAqB+FT2GtJGWtkKZ7HFctfavHEyQH&#10;5C5HGKoa3feWY/srL5o5BrSGGb3Zp7Sx6vaa0jxp5kILDueoqxLqvllXhUgvg4Xsa820rU9WlVS6&#10;rEXHDkfrWtp19rMNxJJJGk0bDll4C++K2VKMVqU5voegWl9Jc2TLMrJcEngdCPWs+9tbpA3p1Fc4&#10;uv3NuQ/JYnqDjAq/B4ljulEJLebnBOPzp6xdkL3ZFqzeTzt7EKUHWt621W2e08tsMee3SuW8xfIf&#10;5uT1osLm38pwzBXAzj3rVu6MW+U0b27ijY+WgfPr0FXbFvMi2RgYxu+lcvNcrH5jFg2ecE/yqTRd&#10;bmS5RYyWlY7FQDO7PalylU5tKx3J1CWOwiTany/KMdxUPmiXnPz9qzbjUA3zOoAU8r3qJNRhUk7W&#10;2npjqKwqaM1g+Zk97f3HlOyjo+M9+farVldyeUNxz6+9Yj3ElxeAoGEefmGOtXWvNki4aNT0wOlV&#10;Th1ZLlqakV4rXCxzIAp6HPSm+JIVlsyYSAD1GOKzrmYz3CNEuSO4q7cMklqI94yR0z1qatXk0QRg&#10;5JnOaPaW3nMzRRR89Txmuggkj4jV0I9qyYlgMZTbg7uh6n/GpXns7G3YOr7mGRxXM3d6s6IpRiXL&#10;u4jhPzsAKoaylrLZ7/Oyp5NYlxqCzXofLbO5PpW9ZwW15p4+cZIyM96UtAUbplbSltSoVpcMcYPq&#10;a3bJpIc+S6sCcdeDXDalcQR6j5SuYwvGOgrptKmhijVmkJVh161hKDbIjNM1pVlnfM0oMZ6qKWPR&#10;9HnUrLaliRzuaoQyuhKOT6g1IrNjYHx9TmlGFi1FPoZOqeBNCkQyRWr71OQS1YTtBal7WTfEq8EH&#10;pXeWSsrHMxIIzg9Ko+JPD0WohHjQbwOucZqlN395ilDl1iY3haxs9wuLe4Dgfd45xmuv1JWutPZY&#10;8k7eAOxrjbbTbzS/uKVUN82BXb6JcedbdFLqPzrSTV00PRx5TzHUrTULK6Sby38sHJYHkGvQfDCy&#10;XmnruADgcgnkVw/xPk1K2ucJKyxsfuoOlXvhw2oPGJGRkX/aY5rolLmgZYeS1ibmq302lagsEjqy&#10;OcEt8prTsNXjmOBkkjrWB8Q9JOoLHM0krjjdg4xUHhoqkfleYzOMY3Dk1zckdx0pNtxZ2YuUkPy8&#10;miS8ZV2tgisqImOTPINWPNjkJBxms2brY0rS53fNj8KTULuZflXdx3FUoc7jyM0zWLxbW18xvmPc&#10;Uk9QvoStMs0e2UdayZ9LsVl3eQhY+tZ1prQkPmeX+7J/vZxWwksN1Esitj8elXqXypq5l6ppVu0R&#10;aFGQ45welc/5DRSf65sryCa7J2+YgdMda4vxNazpcGSMk59e1Spa6mNSmk7pGh/aUcSbW5Prmnx6&#10;gJl4XKk8c1yoEjD98SvvitPTVdUB3YQ9D61lUjG+g4N31NPVnuGtScAgdv6Vy0mvvDMyBNre/auq&#10;mmWSDb3wARnOa506fb3GqeYp3jd90DP4VpRgnuNqXN7rI5bG41BUuLjZg90GCfrVmwvLOxYQebEr&#10;j+BjjJrs7e0SGzS3WBCAOnauf8T2FosJ8zTlLH7pC8j8a7YpbCqS9nflIYrxZgVYnI9Bmql1qEce&#10;5WBX2zg1kadczWbeYI5QncYORWb4gvpLuRfIt225+/0/St5Ulb3TndW9jtNHvJggZXDL6VYka/mm&#10;bYNy579qxfBtldTALPMdvp3rrLyU20YVCAAOT61nCMoPQ2qcvKmzGa9u7Ftqqc+h6Zqpme8uvNnk&#10;AIOcc4qjq+stLN8sm0+g61Db6jNH80i7vTFdLm0tTlTi3c9AgkghsP3q9uh6/WuA11dLlunlacBy&#10;TgNxg1uWeqPd2rKVwQOvYVxHifyYJjIz8An35rGVd3sDXvcxNa6hdwThLeQiLPTPFd94dvpHVWdi&#10;ucV53pUbzW4khw/NdXp1xIluFKEGuapUUmdcHyI9Dh1W3CYkcDHHXrUksnmjzLfuPwri9O/0i4Du&#10;rAjGc9q66zmhji2KQvrzXLzWZSlzIwPiB4P/ALc08z6WnlXcfKsnp615pJfavpmqQ6bLklMb/U16&#10;loHiuO1uxp+oK0Vwp2/MMd+K1dZ8O6ZqlwNQCHzvvZ4rrTUXyyRzzaqJx2kZ+jMzWEU0nyAir99H&#10;gpNFxkcio7KKWyjWB03IW24IzxVq8GFeF14x8hFEaMZPQiCcY2kJZtIys7DKgYNOuLWGY/NCCuOc&#10;jNUbTUfKgaPbhlbBye9bEd1G8C9CCOtDp8jHF+ZmyaRo6hjJaI277xxT7XRtGVGWOzhKsOcrV9lV&#10;wdvfsaiELR+o61HPLuVFHE3/AILVb2S8tGIRicLngfSqY8KW1xA4uGKzKeCB0rqdZvLiw0uWNJBu&#10;kb93nqKzbbUIWgRrg5l6cdTXo4d6ak1Yq6dipo2nfYp0hSTgqVUH1roE0A3eoW91PcFBChAK9Tkd&#10;K5bXNdt7S6t1RCxJBwT36ZrpdN1dZpFhlI2kcYPU1WIlyK6RioxUrGjp1vJbwiHz2kIJG4+maiv0&#10;uLUGdUHJwysflYVdV0ZCVQ4HvUGolrjT5IRJ8pHAPauCM02dMY9A0u4t5okWVRH3Ug1bjkjaSRIz&#10;kjoa5rQC8cH2eVsy88nvitVGnimMuAyAduCKbauOK7k9tOHeSKZ/mB4xV6TZIu2Yboz94Y61iyDy&#10;rkzkfu3xg5rSErKoK4YY5B7VL30L6kT6bbQyF1jWSL+6e1UNU0G01GMmNEQ+y4rTmuvLwWPyMMH6&#10;1Rj1JEkdQp68U3OSW4NWG6Npraa53uQXAGAeG/8Ar1dugpcF1JbdhSe4qhLdszl+QR0z3NTw6iTg&#10;yAMw9qSxUomSik9Dldbt1hu5GZMoc9ulY4lWO0MPlMXwRuI7fWvQ72wt9ch2rKsE/QE8KfrXn/iC&#10;x1DR9Vigu4WRA/zE9CPUetdlKvGoXJX94848Tab9onZvsrGYng9Bmuc1/TNQtbeKeS1aJePm7HH8&#10;69fvoraaSSaJl2r79K8/8Z6xbNiyik34P3c5ArsjK5E4qWrGaFrTWsqzRREyFcMScCuo0/xxHPML&#10;FQ25xhyRx9K8xW8aNtseT7Veje3t/IvVdvMJBIz0rmqU02ci934WevaVp9zbX4vrSTzIsFyrjkj+&#10;6fb0NdCmlWd1IW8hYTMuc/h1rjPDniOWMw+armPaOAcgjtXc2upQ3l1DHbx9edpPKiuOpJp6mtOS&#10;6jrbSVWMxNMlxt+Wrj2zWkG5eHUjb82OKuQ2kf2nyy2zzBjPv2qte2d99riYuk9uikELwc+4qeZN&#10;HQnGxoLc+bCjCPdjhye1aCXkZiYSwLKmMI3pWfG5igVFUDJ54q+FChcINpGCO1c7JiUX02Ka4Nwq&#10;owbh42PXFXtOuFU+W6PG2cLnpVDzfKuiiLxnkHoRU5eSR18tdzdcVm7jtdmq8jNH8qhs/exVe3un&#10;hu/ImULCy5Rj1B9Kjtpv3vlsp5ParFzDFKAQuTjgZpDZpWZXIP65qeRdkoZVGD3Aqhp0irgbSOMY&#10;q95qr+7b8D71C3EjP16I+Usy/K2eT61m2s7fad0gPPX0Nb0kXnQvBJySOD71ympCezxkhSvB3HrX&#10;XRs1Y3WqLerBbqNo0wT1wa82u7fy9VeKOMAnsRXUw6wv2jb96Q8fKetZ82lf8TwTNdywpPg7SNwP&#10;09K1sthuV4lY6NqFwfMtgpXGCoOOO1TpbyrbKlymyRfXtimeJl1CwZhZXKyLgZZRtP05rzLxX4l1&#10;e3nMd3cNJD2K8celbUoMxqRtqeo6deWjMY55Bu6AqeM1BrtxDZorI4YMeBuwa8d0bXpri5CRu5mB&#10;yqH+IV6PY2g1KOK4uroRuMfI3T8qua5dWc8amrjY0rc3N5CZpdu1WAUd66nSprG1tw8hj3465/nW&#10;bbxW5tPKhkUSL2PcVnXSsFYY2stccpynojWEOp08mq28yFUcZ9OlVrm6R7farbXHKnvXBJqEv2/z&#10;N20qSMDuK1BeedHlW8s9GrH2TvqaRfMzZhvnYoWcM69yeDzXQQ3KkAtgYrztbhpJ9qTDI6L6Cuqs&#10;JjJF+8Ubl9+vvVexSZOvNodDLchYGZpAQgzwe1WdPube5tN0fVux6A1hRtEsTBRy3WtbQ1iWMrGo&#10;9etO6bsbLoc/eXV0mpGE5j+bBFb+jWUczhlnZpwcgdhTtZs3urlZYol3KPm9adpltcRupzsI+/6m&#10;tG0jOpBt6G6gj87bdEYI644zTLmGGQ5jUAKDjB4NOCJKjozc9cn1pUiaNcbc46Yo9omONNpnjHxZ&#10;Qrdov3ZHOMkevWvMJYHgcr5bbc/e7GvZPipBJNud4yJHIRC3JHfI968t8QSACMcjYoAA7V1U2rGt&#10;RaI56+BByOorOk47da2r6Pcu7ism4RsccntW25iVpWlcrvJIRdoyegpdxwPl+b1NMbgfNmmxk7hz&#10;x7miwGlCSkH8OT16cUMoC5J5Pb2p9k8PklJGA5+9tzx6UXMkYG2P/wDX7+1Zt6lq1imQpJFN2/vN&#10;vPT04p0xK9AKEbg5q1uS1cngWAMu5juHcj+laemGEbzKOV+Zc4wPb3rGj3MCOnNW7Z/KTG3IH61o&#10;nYyabR1cF2zwqN+E7jGM0+WTcg+bPpisC2mkkQbiRzx6VtabDvG6VvlxxzjmtoyuYNWLUMa4WM9D&#10;hifX2qeSV1nVQyqh60jvHBEW3qCOhNVYZY43+XzJpHPDP0/Kt09DFm+g2qCzqgXqTyafk5ByqJj3&#10;yaSCONYRc3BB4546GoZZjIQ0QYjtxiq0Ersnmk8tAkZTkc7m5qvsZmDE4Hc0kMe6XMoYscc54NWc&#10;qDsUhwPTpUNlJEUwBXHb1NZVyFDtuXjHAB/nWvKcg7unc4rOuYuflQsfWspxuaRdjn7mOV3ZggAH&#10;oaqSwtjBya6JrYbgW4NU75FUcDbisXDU2jNnMXjMPlU96gijJxldx9xWrLbIx3cD2qJoiOqjFQ1Y&#10;05rla2ykiqFyQeQB1rSSRY42kKdfu1XhBDkjPtikndVBLVLGRPKZNzEdTUIUyNxx9e1ShN2GU/LS&#10;nBBPOAcdaQ0NnZQFVRnA5z6+tSqkiqrykjcOAW5I+lUzhp+/y1agjZsPj2JJp2DUkclmyePYUiZ3&#10;GReT2pV+91JFXI4/Mwqimo3E5FWCEu27HP14rprGzRYBuYduMVRtrZmONvyg9D3q/cytHBtU/e6+&#10;laOFkZKWpg+Ibjzrxim3aQFH0FYiw7pTtbJU4+9xmtXVGXdgYLE9VOax55ljbCnHt61gdF9TUEqp&#10;EVJ+fHHpn1qi8mxy27PrUCzvJknp0qE5ywzkU1EHIsNdOeBwfXNJ5pAOetVm3Bc9aEYlMmnyoV2S&#10;SSZQt0xSbv3Y55ao3cHPT6UhJ2gYqrEX1ElJwdvGeuKgUAjcamcgRltuTjioLd96tjG3071RL0HR&#10;H5hkfWmt/rGHUZoPysvcZ6U4qNrEdzRYLkUobGeMA/jT7dQZB6njFD/6le5NDEKf8KBMvEqkZI5N&#10;NjZlkK+1MtVaRyTnoOM1bVeN4+8TgZ7j1qOpSHQqMHGM+taVtC+RJ0VRyPeoIIMPu6KTWlEMJtxw&#10;etSy0ysysX80k5bpVq1j2YBHOM5qZI9xzjgdKs20HI3daSBkUCmacLty59a6SytwLuEKpMafMw+l&#10;UrO1Ec/mdGPStu2j8yRIlwMHmtYIzlLQbqb7ovYndVDRYmurp5UAyvT2q5eqyavsPMQhO4dvb8c1&#10;0PgzSIpLd7rbt8wHOen1rVq7MVohNOtXiivpVwGkiSPdnnHfFdX4TtY/sD/LhlQkcdD7VFb6dEdO&#10;lk2hIgyjBPJPpWzpVubYhI8lm7elTJWHc3vDtv51xAisRhQQQOOPX616FbR7nRtoGR0964rw5Zy2&#10;aAAtgngjqcnNeiWcIkhjkXORzQgexpQ2auitwD3rQQYAHpUcIwtS1aQmMkPyn6V4542v7tdU8nyX&#10;WMHPmEfKfavWtSuVt7dm3BTtOCa8Q8da7Z3MkkUc22U9EcYAPsa5MVLSwr21FtILfzROrEHuM1fF&#10;jbzHO+VMf3W4rjtHuprc75Jc4POT1FdPa33nQl4+MdRivJmmbwldao04bG3bMXmO3HrVe60yaPLw&#10;sXHZelQrqD8EBSR1q9HeI3LZFTsVdMxzNJDKVe3JI6g1BLdLJOEdTGe2a6CdVmiYEA5HBrIudOZz&#10;hlD+hBxiqWpL0Gm4MVs2FDDHUVFZ3hkyu4+2TmpYrG7hU7vmjx0J5FZ09tKlzuhztAyVI7U1HsTc&#10;u3yLNGMNyOtcv4m8PG+tUlVkjeNhh1GCOe/rW/BdIsJaXgYOD7Vgt4gjbUTAwzb56MeDVRTWxaaM&#10;MyfZpDaXUoZAeGByM1S1zWrexhKRsCp4YZ5Bq/42OjJbm+jOxT1CNwa8+8QRvqj7tPj3xGIOSDyR&#10;nmqjFykrkynJaIvt4gjkhZm3Y965GfxG9nqB2tmFjl0IyD7jPSqUsL27lTIynPQE4rB1ObZOWYhi&#10;OTmvRo0lFnPJyZ1+pTW+qxJd28mDn5h3FPhtZLq5Xb8xGMg96oeBksNRn+yhik7H5Ofvexr0jRNF&#10;bTb9bieMbD8pU84rqcDTl6mdcW+qW1qqtbysij5Qq7uK0dBkvoYw5jkhhYEkNXepHOsIijh/dgYG&#10;BnAqDURa+Y0F2vUZxXm15OErM0W5zuo6NFqVhDNDG0TSHkjnPrWdLoiabIjqz+4bk5rrFitrSNEt&#10;7pI4d3G/op/Cs7xHY6pNam7eS3ltgcHypASv1rWFVza5djOVlr1Ofu7hAfLLFXI9axLzVobSfe0b&#10;Mw4BHX6U+6ZROsjsTJGcFT6VkXcrfak3AbM9CK64ruZ76l6a6nvmEkaOI3PCjO4mtTS5HtJVYgAL&#10;91gOQauaXex2GmGM20IkPLORliP6VlLqP9oSyxoiqyEk7eCR64olDSyL0UrI3kvPtPzcFlHJzz+N&#10;SWt0zMQuVCdcnn8K5eGRre4ePzGZiMgVr2SXZTzpIsAjIOf51gqLe479Ud1oMkMlq6blL9QSOc+l&#10;EumxNN58xJOfwrlo76O2iO5nR2PDKf0rodKuJrmIYnO3aDmteQlyZrWNn84aPG0dwaZe2bGUqvBH&#10;6e4qKzleO48pH+Y9BWsFIAaTAPrXHXpc2qHGtbcy7dEVSJIhvU9cVleJrT7TbNJtb5R2roXiUzmT&#10;JYHgYORXO+JNbhtQ1qsDmUnAGP1riV07HS5xcdzmJlW1s/MZgABxmodI1+8MpjtoA4AOc1nawura&#10;mGH+pVD0buD6Vf8ACGk3ejQyS3oVmmYFefuj/GumNHmV2QptvyJnmWS+SS7j2H/aHSul06WGdAlt&#10;GzY4BxxUKf2fdMss1u27oGHeur0qCwlQKsTKcYAPFZSSNYQsYqLcLcoWjZVB6VpxSW7SCNkYOeMY&#10;rQksGEuY8snfdUsdvGzAugDA4yBU6FqNiIQlAdoPtS3DvFBuZhgenatOONO/TGKkudNW5tnjXAyO&#10;3WplYJptOxkqtvfW2dyvxwM1U0+dbO8MPmKD/d9qynjfS9Q+zrv+vODU1zbrGTKrbmYZB9KTg7XR&#10;jfqi5r8djdSiV3UvjBx1qDTdQto4jFbrtIzniuNvLXUb69O6Z0j3YwGx+dbnh/SZ7O6670OB1zmt&#10;oK0dWOnq72NMSXV6NojKrk8HrVI2JjuPMU7W6kd67izt44oV3RgH6VnanZo7maMY67gaibVtBNKJ&#10;kw3RVD5jbvfvTjPEsoZT8rDn2qG3ktFuGhyCc8g+takdtZmNiqqeD0rnkCk3qSR3MAhGDk44YVj6&#10;vH9rCjc2ec91NYep63Hp995JJCZx14FaFnqKzRHZIrnPBB6iqhF7i51JaFBreW1QhIgyg8Ba1tHE&#10;/kBihAam2s8fmFTIOfStaxdUOzK4PStHqawbK4LI5L9DVDWrdZE80EsMcYrU1dWVQY4yeeoGRVdU&#10;PkbpgVA68Vly6mid1ZnEXKytKUSLoecCqF7f3VsRGkTKfQjmvQozZKpxFuJ745rB8Qp+9Lx2ny9m&#10;9K6Fhb6mM5dmYlu+sTxosts0SMMlwOo+tdTo1jb29uOjSHuKx4L2SSJo5JCp9OKuaLeeXLskkzGe&#10;57VSpNLQ3p2Rt3VxLbw7+Co5PsKjtb631BfLkjJ5wTS6tcxwW5kAEi45CnIrG0rVY2uAIrcKRz/9&#10;aqUNCG1zWNhtJiBZV6NnBPauXuvD9yL/AMu3tZW8w9AOK6x7+SQcrx0GBjIrIvb+6gRvL83bknaC&#10;elb0JW3MKiSd0QXthHodp5rXReQD5kA6ewrmdT8Q3TWe22RneQEbcZNVdavry5uNsrOkWc8VlXGr&#10;R6fIFRsZ6OOcfWr5eeVzm5273KRW6W4xdq0bN92u00bT7dbMyXE4kBTOB2PauXVp9QuVaVcRg/e6&#10;5rafdFEioxCt97HeuiTSjsFuWJP5jJOyw/Kh71zniK0F9crtkJfGCB0rqbezmuLc+UrEEdar/wBk&#10;z2swYxs27ofevKk2pcxUIXtzGfoNsun2e13AJHQmuh0iRGkG7GD2rJvNOuZm/wBWwXucVraLbGEK&#10;k35msWm9TqvzHS2UabQVwKsrDh/M8zHtjrVLd8mV4OOlWImZox/Dz2rKxHU3r7S9N1lhLdRqZwBs&#10;mH3hUtjbyWjvbyPvRfuEVk215sA27t6OAy962FVbj5wxBTp9K6JX2bJ+LfcmuVjlQK2NwORVa9Ub&#10;AzAhVGSewp90ohgaW4yYlGSR2qCG+tprUwxy7ywxkjqK3ptxVy/U528htbvUz5E4EgYEgDgitb95&#10;CUjijJR+hHapofDunpma1Jimbk4q1bqBKEbOR2HenKspMiUXe5FC8saFjGwAPOanWT7Q4CAj60r5&#10;Fw8DEkEZXPpTYm/dbkHzRHBHpUezC7WxS8U6fFdTQmSMsoB5HGDWLHp9tA7nacY6eldjO27avl5z&#10;zzVG509ZnYpwrDB9jXoYaaUbMmT5jzTxm1nB5Unkhm3ALn9K0tLeO3jguWO5HA57iq3izRPtGEmc&#10;L5TZJ9qvaDa2kd1b2k80s3HC54+lbYhRlEzqSakmdLY3ir+7LFs8gjnNN1hvJiZuQCvWpDaRW04k&#10;ijVDuCkNWpKbKZPs9wobjsOK8/2auaRm76nE6bqUf2pI7iLIJ+SXPQ+lby3Q81oz90j5h3qHxBpd&#10;vbzQSW8ZaE9Sv8Jp1tFHNGX3AlQMn+VZySTujVXTFuIpHtmtzhsHK5HWlg1AeSF2kOOxBq6scTQq&#10;VmUSKvdvvVnNeOZmiOzys9fQ0XVrjexfWxkurUyhimDwh6Gnw6VGpLbvmA/WoYL11AQbh7dasGWd&#10;rmPYhYdzjpWLk5DVraj4rNXVkKqCR1rKvtLurfcY2V8dNxxWtPFLbv8AaDlgP4atafeW18gDpg9s&#10;ikly7lKyOS0S8uYL+W0vIGjCkbSDnIx2rqUa1v4/sd5Es6P8p3jOPfJqprGjP5ouYJcn09Kh/eow&#10;bnG3nAotH4olJSizj/iL8KrxbGa80K8KogLeUvVvoetfPHiDStR0y7P2qCRBuwWx3r7OstYjaAFp&#10;gVxsOewrhPjF4AfVPD11qWmhWmiHmeSo5Ze+DXoUMYtIyB0VV06ny9HcM0gRGUOTxXY2Hg6+1K0W&#10;SCeMTFN3lE8fhXDTrLaXWWjZHRujAg5r0HwVrMkLi63eXJtHIPArevzR1iebUTjOzRJb6qttZJps&#10;8Ziu4Mr5hHBxXV6BqTHypJryWCVeUcJndVOWfw/cRiV4VkdifN9zVe01qxSUpbeX5UfGx+h9QK4Z&#10;vm6FSjbZ6Hrug6lIxS8dEmiZeD02nPIrXN0jI5Q7Sx6gZxXnmh6ughMiSBYXwME8fhXURzNbxb+o&#10;f7rA1zvRmkJaHQxh4mVduU+nNXbe5t5odncdaz9InnlgDN+82nHqcUNNBHqcgEO3+9t6/lSuma3s&#10;rkl/bBZFuI1Lb+OO1Z8snlzvhiSvYetdLarBdWg52huQ1ULjw3HuBtZejZbJzuqHJND5rlKwvomC&#10;STHy5eV6cGrpnjMW4dUIyc02/wBH3af/AKtjIh9OtZ1/JJYaeZfL+Qj5ge3rWfKJXZ0FvdwTOgjk&#10;BJ7DvVkXFtcSmOJj5qdVYenWvMdK1Sb+0M2MbmMtyWPSu4s2mV1Yxgk/eZeuaXK0ZqerRszOuRIq&#10;lT0I9K5zxjbxzW4nMgVsjrXSW6/aLcFsg8rg9awvGulyT6JN5TZYDsOa2paSR005HPaTY2Yu0m8o&#10;DjnnhawfGGrJZ6r5a5eJfmjfOACKdFeSW+lyDzXaRVJZWHP4Vx+t6xG7CxuFUJcJ+7ZuSHz09q7Y&#10;/EOOkWbVt4q0/WI2sbgu96X/AITxj3rnPizpaWSWYjKnz0yAOo4zUvh60gS7SOVUSdTndnBP+Iqx&#10;49spr+8hIdSsfDA9hjtTU+SorMIXcJNnlGi+c3iCH5JFZXAUpwwNe1aVe3KwJFPbhnz8zquMirfh&#10;vwtpM1rBegKZ1HBAGRWmssNpctC8PmYBGPenUqKockaTvz3HQF1xIm4d8HipPNWTIZRv689q0bdr&#10;WaEcbeny56e1Jc2tvLgW+1SOlZKxtHyMoeFref8A0y3cjvsIGB64pmn+H45JXEs7oCCAFwQKuPcX&#10;FqJLfzFUMnTrVGwupDCUt7sSLIxHKnd6UpNlbepLaeDILYvNBcm6k5PXoahs49Rt78iWIlyOg7Vu&#10;aKb+OJmkSNQnXaeCKkjme6neSOJcg9c4NQ5O2oJKxBp0x83y7i3dec/NXQ2clksQMe4Y/Ssst5k4&#10;84EFR1x2oVv3m2OT3/CsrN7FwNhHZQs8cmRnBBNPtbiVj5hA/wAKyrebJK7fl/iwe5q/aPGksm1T&#10;jADc96uz6lmpDNvGZMAjrgdatLeRwsEznPWsm3uNsrKvzHPpU024Hcy8GnyXBMy/GlkNTMcajHlq&#10;0rkevavCtbtZHvbq3GdsbnccdK97kYCK4kLDc4+Ynso7V5Fc24m+0XYJC3Fw/JHUZ6VvR0Kk7xPP&#10;JN2wpuyB0JNZ0ycnniul8RWP2OQMI9oYZ59O3FYkxyOxrqRg1ZmVcLsGeoNVxk/Srt2Cwx1H8qqD&#10;hiDTEOgZvUkfWp9zcZ/WoVZYx93tyKdvBAZcUMESOy/dP8qgIIbvinHr/OpPl2+2KQdREbjipYXJ&#10;PTNQ4AXirFooLhSW9/QVSJkalgvmEHO0ZwK6K28vaFRiVHcjrWJBPDGikESEfxZAC1dguo4+T8xP&#10;RVPH51tCyOeVyzeu00gjVeB1Pb6Va09IIYzcz5bHyof7x9qjtIvOTzJDtXG4fSpHmj86JXOcELGn&#10;9a3izKRduNQjjIhnba+NxX09vrVdNQaYgbSEHcGuV1S8mudReTeRGrHpzmt7w+vnFXZcgduuaUrt&#10;6Cso7mtGs1xLujwsY454zVgeXAPmfk9hzU6IVIjbG/H3R0Ue9V5rVmcuqqpPUnPT6VXIHMIbjzOi&#10;nC8ciqrTSEnK8D05qyYifvMwA/Gm+UpkxHHJjruYjmosyrkUTIygsrntj0qO8t4ZE+VvpkHirZXp&#10;hc/SnLFvA+bB9KTRVzCayXrjPuaqy2aScHKj2roXhcsAqjHck1CbaMDnczepGKlwRSmc+bfy1Hy5&#10;Hriqk0AkLAjC+lb95tA8sRnp1rOkjYqdqn6YrGSNYzMqU/OVVRjHGKY6fu+O/wDOrwt2XJYck8Zp&#10;jQnbtAP5Vk7midypb252lm5J7VYjg6Y6VPHE5KIF6nk1ft7UquX4Hb3NUlcGyklunlPIy7SvTP8A&#10;OrdlA4gDYwWOelWZ7VWUK2dpxnBq2qqF+UY9AK6YRSOecildyi2hCq3ztwOO9QXshjt9pJ3leaq3&#10;DNda2y5OyEYAB4zUuqnI+gAz68UVHoKmtTndQlZZfl4IPUVly7i5Y8k9c1oXmWcnvn8qoyfeya5k&#10;dTHWoLYHbHT1qSYqi8dfamRgqtNcFiTTAieRi3U++KnyuzbjFQ7QDzTmXI4/Cglbg33uhom3DZxw&#10;f0ohAx8w+tD8ybe2OKYMRvmt3z2GTVexU/N1Ix1PrVtlzCyZIDCobXcEZewOKaExrn5hSkAMFwTk&#10;ZoKnf83rTnQM4xwVoAjXGSoP3T+dNZS0ny8c1KkeJWYDIzyPSnjHmHgY20mCRLZ5BOOmOa0baESS&#10;L2UAAewqiibLbYW+8QTjuK1tNfzJN3AVRUspE77UXHYVag+YDHPc1WvhtVEA5Zsn86uWZ2Oo/gbH&#10;NKxNzQtYQziM+nU1ehtyJF4yPWo7OPN7HnO3ncK2GQLuypGKqMSZSHWsK+asjDkcAHp0rQ0W1dPO&#10;mfnccDP9Kia3dr2KOMEcrmt2RI0XyUb7vH4mt4oxk2Z8Vks0hLDLzHHPpXTWiJp9rFaRrltypgD1&#10;rN06PbfRsF3R7lUADp6/jmuk02MXviGSNVAWA7iPfHrVAa9xZtbW9jYqoZnZpWb1I6CnacZ11R5C&#10;qSIoEajHf+I1dtk807g2Sg4rb0Wxj+zibaCzE7vrWchx8zRhUrp4mVMgSBlJ/u12Xh9lltlxwynG&#10;KyNOtVfSAiYKo2CPSuk02AJGrBAuQOBRYZdFFGabIwRSx7DNabEnBfFLXBpkW3cNuz5uema+f9c1&#10;eC6uSyyIzZyCp6/hXbfGrVJ9SvJ47XcSvGF+leYeHNB1PU7lpLiFI0Ugv5h2k+1ebWkpNihFtmtp&#10;91KcZYsCf4q6Aa4IbcRxgox9TWBfNaWsy253A/3QfSm3t3b22yZwVQdm7++a53FM1sl1N/T7y6uL&#10;h5JSUUcbfX3rorK6ZolVshum7PFeZnXpnv8AELbUbGCD2rqLe+uTYh3bcw4yPSonBkxXKmztrW5b&#10;b8zFlA/KporrdLtXDnsO9ZugxXE1sJJE4YdqufZ4be5VmnEJb+FvWsmrF3bSL8hklT/VlTWLq901&#10;rKgljfDDgjv7V0NvtdMqwPqQeDWbr8bx2pmUb1U88ZpxYSRmuLW5tS2QAOnYivGvibrEen3yxQkK&#10;QTkjuK6zxl4huIrRxbq8ci8EoP1rwbxXqM17dO9w0hbJ+9XXRhd6mVWeyRd17xctxGtqSyRDqynN&#10;JomvmNEWKYsR8vKcAelcbJbzySqDGwUnhscAepra0eOWyuPs80Ry2MNXY6cErExcr3OovNJe5ie7&#10;80M3XGO31rLi8KX+ogSWduH3+vWut8JzGS5Ns6hd4wBjIP1rvvD9n9k+7BkHpgdqxliHTVkdEKSk&#10;zyLRPhn4p+0farbNs8bAqy8Mv416F4c8P+Kob2FdXVXh7zq+6vQ0vvLi2SRnI9OuKfFNJu+SEsDX&#10;P9bne7OhUYdC5GrQQLBcMm0D5X9fQE1x+ssZdTkAlG3OA3pXcS2bXVo0RXBI+XJ6GuT1DRbxnZhb&#10;fK+SSc5+lacyr6nPVTgxDof223ZRMQxXisVdJv8AT57iEzNJGf4c54qzHrVxpJFv5DsM4x3FX59R&#10;+0RLMuCxqIQcHdIUlGeqPOtWtlTWPnzgna3GKXy7S3ukuLiMyIn8PTNbnihraaSGQQkTA/MR0Nct&#10;rR89PJWV4mx1Hb0rojiLOzM0rXsZfiTWNPnlZo/Nj5wU6HH1rItdW+yXkd1bluCOGHBHpUGoaUxJ&#10;LTZkB546j1ptlCtvEwlUS+ijtW6rImKd7s9I0y2ttUi+2W7oj4BZHP8AL1rWvZVjslIx8pxjuPrX&#10;J+ACreYpmZOOEPXPYiutnt3FqqiEkPyzk5yK05y5XsYdlJNc3ojVWcE9McV1VpFdyxmLnzEO35eD&#10;ip/Del2kFlPN50IJ5+8Mj2xWla6vY2tsrQRBrluDIDyamVrXuL4Va5kz3U+nJ+9iYSA8NmrNpqkl&#10;+vl3EuzgdOKgvbtr0SfaghIPykEZxVCW1tYVWSO+KSj+Bulc7knscz7s6ywtkGFjuZAep55NJ4kj&#10;sWRUulL3GPkION31rn7PURA6mRwzL0APWuis7/T7ponvI1O4Ha3YGspIuGrOBhlvl1tIYLYG3U/P&#10;vyWx6ZrdeOaSYC5jI2ngdBXbf2TYTRzyIoy4GD2qjd/ZZgsbqodcLuxzST9yx2WsZVpLHCDthGB0&#10;rVtrhdgZPk9vSsi+tnQna/PYiixdlO2ZSffNcrTS1N1K5vW+oTK5X7ynsTV2K5STncAe4rGhWMjc&#10;Gb86kaQowKqD9aSSYNtGysgY/L/OrVrcSKQAePeseGRQu/cQTxirtrKCOaHEaZozafbXTidkQNnn&#10;iqU9moDbI1BB/OtCA/Jj1qWMqXwcZ6VmrmUjhNels7axlby9jA5xjrWX4XuJ5ZGlWVjCTlcjpXda&#10;7pltcbsRrnGeea5KWOHT51XYArHkDvWsZJqxFO6ldnWWlxLKmzdzj1qvr1jf3FiVtt4yOSKyRelT&#10;uTIbtXRaFd3Lptlyy/SpSNJJTujyZ01fSLp/Ot53JYngEgj2rd0bWmaMtNGygDOGGK3fGNxb2sys&#10;dykN0LVg39vbajbH7PIEdxjjsa7Fho1Y3RzxbjFpdDltavLC+1hopMZDcFW7/wBasXSyW0AktWbG&#10;RxWDe6Tc6Xqv+lRlgWyH9a6Nb1Et4vNIIPGTUSpOnoTT1iQ6dfMZQJll3fToa6+yux5Qfdu+o61y&#10;ktzan5k3Bvaui0K6tJI/kRzt7nGKyktDojI1rXU3MgQEc8AGr11uaAMUG09RWJPCzTs28L3FQXer&#10;vZQlTIPYms1ApyVia9mWNyI4iT2x3rnvEV1qj2+23tXBYYORgj6Vd0jxIskxEsCkDufT2Naepahb&#10;3oUwS5PAORyPwrtWisyZRTW5wfhuHUkviNUtpRGTwWHIrr5NL+1xCS06j+GtLTQrI0cyqy88ntV6&#10;zhihkDREY7c0SZvblVjhtSfVdNfC7kBP8XINWrCV5UE6QosnfA610uszQu37yEHnnPQ1V08I7FVi&#10;CDnBFQ56EU43e4unzb42R12v2BFJJsYlGXDd81pPp21Q0XDdxmsbU7fU1Vnj2tj06mp5rsuSstTD&#10;13TI5SXZhyOMVztpokPnkovmv0+cDj6VrzXUiybbncTnpWro9qZlWZInC+4wDW0aqijllFS1Rzz6&#10;L5QDRbo/m9OKmWyfaRIhDA9R0NdZdShFKtETjnO2seeZlYkQuBnqy1jOsznUrPUk0eVoYjHIAoH5&#10;1o/aLYjy2Zcnt61zLX6i52xzKjd0bjNOM3PniBwR37VzzldG0Zcyudbtj8vLYI4GDTXsoP8AWbM9&#10;/TArBstXifZHIsmOmNtaF9qzLEoQAADg9ayTZcpRSua8doWRfLGRjrU9pZsj/venpWZpmoy+SFLB&#10;s962ovMmiyHJB96ottPYrPdWEjNKjgyZ+bBxV7TryNt38XuK4do0kZIg5BZsHscVq6HK8V28Sg7Q&#10;Srbv4q29lfVkOVuh2YmSeF425VhggjqK5PUdPbSJ3myfLLZjbPT2roIJGUhgp21NO1rqFtLZ3CK6&#10;uMFWGce9FNOJopJqzKGjagrqCT8xwDnvV+TK3AlU8fX9KoR6L5ILwyMVAwR2qUSSMieXtOzh/pUN&#10;e9oSk7WJ9SmDtGysI2A4NLburxvtkCuR1FSebEsZEiBgw5rGhWe31D5U8y1kOCF6qPet4tkT0Vy+&#10;ZZrZnhuJBuU8E9xVZdW+zzPmMyRt1YHpUniZk+yiVMlwm0Y54qhpjNfWYeaAxkHaM8A4711pxtcy&#10;mrWMzxhLAbqWOORpIpogwUDAz6GsbRZ7nzfPlmjil7YXBAq9400jVFvI5bDEkbjkN29qwZNC168u&#10;oo4gYpFIO89M+hFOT93cK2qPQmnSaGGWUthxw2O9TQxJJEHEp3kEDPeslri50yyitb6NVlUY3Kcj&#10;PrVtL2FrVGPCv91weM1yucnohxXuq5ftJLlZzbXaq1u3CyDtnsa5VHmtL68S4mcR7mVVHQV1N5cL&#10;bacJpckdOBk5rI1CCHVtHmkswFugmSGGMiqjHubwStZnOaPrMN5d7Y7pmVXMe1hiuoa1SON/PGVY&#10;c4rmdA8N3cdyZLmARQ+uRlvrXfaTPFbRG3k2ypjHzjP4VrKhd3WxipWm7nNaC13HqLl5lmtRkKzc&#10;FfauxtpGZVC7WXHG1uRTILjTl3RGGLDHkYFOSSC3cGEgqew5qKlNR1LjLUkMiK/k5yccI1Y1zb3t&#10;i5fcqxZ7DoPrXQS/Z5n8wKu88lhT7xkltH8xA6j73GeK55TjaxtF3dnsUtKmNxah/M3US2kztuUD&#10;6U7TxBDjy1UJ7CrzTRryFP4VzuyZpBtaHK3enXFrcPOikRnkjp81dVpkwk0owuAxwQVb0xSjyrrM&#10;bDcCOc0fZWiYmMg46VMp31LTTd0fP/x5+Gs1vOPEWkqZLSVcyoBzE3evHori4sWC8hfSvt9pPMtp&#10;LeeFSDkOrDINeJfFf4XzXP8Ap3h/TmdWJLxxrkr9BXsYXEKpHkluFelGoufqeL297MobZJgSDkD1&#10;qmk0kdxks3XrnrVvXNB1rRbnbfWNxbMnZ1IyPWneDLA6x4jS1mY7dpZjjjFdM6fKrnlSTtY77wRf&#10;WV54VFvcSD7Sk2AnfHrXeW8eoR28PlnfEo4GcmvHrmxaDWLqPTJCohf5O24V6D4V1bVDpohmVVO3&#10;IY9vpXmVqdtUOF6cuVnoHg+aVrqVmkOV6pWnEokmmnjA80HnntXCaFrTQXLNnCqTvY+ldZbSCKBt&#10;URy9uRucL1+uK5bNM0cxNHvb6K+kslzKincAO2TXYWV5MXUSRFSB1zkNXOSeTHbreWOVeTk5H44r&#10;T0ueZoldsFTycnkUSSYbanUo4nt2Kr8w4IrPvNPWe3MUhBU53KfSkt7qRNrxH5NwVsDIrQNzbyI3&#10;m4QDr71CNIyOZtdBt7dyLXy+OQMY49K0Y45vKQqAp7A1YSG33s0LE59amC7R83OPSr5rjS1Io7ho&#10;4xuGG9RSwzJco6SdzjFJJGrSBd2E7rjmkiiWJz/EvrV8qtc0t2MvXfCNnfWz7D5cjD7wHavnz4w6&#10;PdaRPa221z5L7ll28HJr6lifK4LcVg+M9A07XtOkhurdXcj5JMfMp+taUKvK9S01JOLPmPQ9QvtZ&#10;1aztxH5TRKAGXq3rzXX6pdRxMzeYXZDyuOuKl1bQ7jw7drHFCBlsB1HU1nX+mD+2FnurhzHLjerH&#10;HNdDSk7mCjKFzXtdbht7L7XaXUdvhwGiYYOP5VPqWp28MxZ5iWkXeg7gVWvPDmg3MQRL4QeZIEj5&#10;AAb39ay57dnjk0+Qq0kBKRyjoaFCPQEmjptH1A3tn1UOe4rXikxFGxbJU9jXK+FAtnorRXLgXG4/&#10;Nt7e1blpMGs1G/hByT3pcutkKn5mneItwGlDbSBuH+0O4qCOzlklWaB12LyyjvWHmVr6K6ivWVVb&#10;LRYyGH9K2rO9ARigIHQjpis5xaZd+5tWs0NsFGyQNjkgZFSQXlt9q2BVjc8kdM+9VLaX7QRggNiq&#10;0scf9ohZEV3QdR/Ks+S5e0dDpVhjucrkKSAVORzVX7CYbxB0H8WeQaglmWBYmC8EjvVywv1kba6A&#10;ENwe9JJou4kVuoy0XIU7jn2ohkQ3LBcKzdmON30q/Ou1v3bcNncDxk1UdIvMB2AlemecVsloBNC7&#10;Iu50Ck/ewehq2JFaMBnJ461TjfegwpHYg1ZdQsecDBHb1qbAZ2sS/wCiypGfmI249a426tUH2a02&#10;bmALOMcZrrtRVxLCxGADk+9Y8O2TWbqfaCI1CKPfuaqDHLY87+I6xyXaQhRI4AAx2wO1cLLCy5Un&#10;Htiu+1aRx4huJlRHKxmNAezHvXHaxFJDI/mZ3Z57V0w2sRPUw5FUSHdzVW5jKtnHWr8jKxGByKik&#10;C45HNUyFsVtqMmG5NOjhKrnO5f5UyX7vpSwSNt2546Uw0JZBkCoQ3OMU7HOw+vGaQDEnynntSBiM&#10;e1SxHB3c1HKo9waltTHkb32g98Zqrie5oWKCRvnxtXnB/StaGJpNojjJPrisqF0Gz5gV9a00vMgJ&#10;GxAzk7DVxMJI01Zo4juJPHr0qikjPdGbb91SfyFOExf5RnnrT2Xyrd8feYY5rZMxtYyJY92GiTPm&#10;ycYrtvDVoYbNAqgM4+TPp3Y1zejWfn3Kpg/KxOfY12dkVb93H0Hyg/7PrWkNzOV2y7DFGq4z0+8x&#10;7mqd5dAZWFS5z1x/KmT3DXMv2O1zgH5v/r1YKrb5A5bocVo2NIqRpdSH95iNfQjmnHame5zTWZ2k&#10;64pGt92WLn1rK5STQzfhiSc5pVcn+E05vKjX+Fz6Gkckru29unSlYd7kEu4kMZMgdgMUz96Vztyv&#10;apVJwoVDuznIFQXEkigtvz64pOxSKzKxOCD9cU9oVVQwG7jmpLMPO4XnFaEsQGU7etSkmO5gyQlm&#10;5UbvYVHFaNye/atWWML65pyQ927VPs9S+cz44Qiljz24p21FIYgBjxz1q86Kp28fSqLoguFmkOEQ&#10;5INUoWJchlwWXA9e5qaKTy4d7c5GBTLxhI428D3FKi+aVhBq0RIzrWENI0qqPmfJaodWbau0cnFb&#10;csPlyucKsY6D1rnNam/eFemO/tWVbQ1pLUwrk7WYDj9arFccmp5n3E7sAD3qrM45PNYHQHmBR70x&#10;mfB4qIfMA2cU/dkEBvwpiuKMEc9aJDjlcZ96cmP4sZz6019uTjtTExYm+U8c0ihmmOaTPJpyAnr1&#10;FFwepO/zJg1GfkhIBwfcU5X3AAgcCkl3bcN0pXDQZChl5ZsY9utMjLfaJY+N+ePpRFKpmXrjPP0q&#10;S2wdRkZsKpXHJ9KdwWw2HIlaNzhjk5p8ikwkxjLdsetOlCtqMO3JHOc1eWJRIsuMKp/OgNSrIrGe&#10;KPIwEGcd2NX7RgJ9igDe4H61DCha8Y8jjcKlsV2zqx+bZKMAdakLGnrEbLdqox93j64zVvTk326l&#10;ueamvovOnjJAL7dyj26U7T49oliY88OB9ODWiV0ZN2NvSULKZGHQ8VrzKskb44xVHQGWVTHjgYwf&#10;atq3g3W87bc87B9auMSG7l/ToVxbzNn7gJqeaHrJk5Ln8xU9jDtto4zyVUZPqaszxrH9nt+Mv1OP&#10;U1eyIvqNtmEK2qquWY7s9OK6XwtCBdvMVYNKzYHf0zWTbWq3GogqNrRDyl9Ae9dL4Vgd7ea5b5dm&#10;8RjHYVDZaWhp6VGWu7qNQNioFGB0NdR4ftWDyK2NhGV96xtNjMUUdyVw8xBcetdppFsDGcclO/qK&#10;lD6FvQ7fbFMuPvYyK3oxtQD0FVrKDy/m9RVvtVpCEPWsjxTdtbaeSnU5zjqBV6/m8mIN71xfju/Y&#10;2IKZ3R5BAPUVlVnZMR5zqlk6XUk0illkYsrA569qitoYmBLR4UZBxWil9G/yTEYbt2qtK6Qu6L0N&#10;eTJu50R02MvU/DljeyJNHw6nnJ61Nd+HLO4tRHIFdMcgj9KW8vvJA4G4f3etSLc+aiYkOCelZ87G&#10;knpY5vVvA9mYVaz3Quo+TY/H0qbwhpV84MN4CArkbiMZHrXX2MLfZ2ZWwB0zzk1Ue4kXeqttI6bT&#10;0pupKw3BJm5a7rSKOM7NuMZpb2ztdQVWkX516H0rnoNTYIY5JlY5xtYc1cg1UIwHlsc915xWHO7k&#10;8ty9CrWRIB+XvU/2oeWeN4/TFZtxILj5xK6inWl60DeWyKykfezyKq4WKN7pFjNumjhQMeSuO/tX&#10;BeJPBOj3s5murVY3bOHjHX8Olek3zquZI+Qeq+1YF5dL+8U4dT/Aw5H0rZOSWg/ZX3PB/GWhnw/O&#10;gt5gY24AZf8AOKl0mGO6gVr61T5V+SZQcrXXfEKG3vLZXmtiDH2Peqvh+zlh0dpooSwZTtDDtXbS&#10;k5rUyjBxkyrocAs5hIZI2LdGVuDXVabql2suRIDD3Hp+NeSRpeQ6pNuLRwiQ47g816Lpt5aJYrE1&#10;0qSOAcetRWSTNKUm0dol4kmACMn7pHetDT7iUgqRvA6YrktHvJlAVmVoycZ6g/4Vs2UpiuWeFjsY&#10;DOOgrikjqidZp96yuCxU4OcVq3klxeWpeAJtcYYdCtctDEyzLcfKePmIP6Vry/bJLQ/ZG2nGfqKq&#10;lVdNkVIc0TnrnwnqTXzSz+QbdgTuZxlfwrnddWSxmEUJWRB1IGB9a62Oy1ATstxdNgrlVB4/Gue8&#10;RaTqJTdt86Inv3FerGtBrVHC6c4xsjG1CylvbP7VCjFv4hXJXVvITukQZHBz2rtdLvLyMtZW+0Jj&#10;BBG7j0z2FR3emxzNLJKV3kbgc8VFWnFu40tTg5oAsTHZGxH8A70ljDp93Fsktfs8pPEgHWuqit7W&#10;XNoliJpAPvhcc+xqmDNbxSQXWjxygN/rFByPyo9nDpuO/Ym0nQ7XT7ASSFy2OHU/KR/Ota3uIDCQ&#10;d4ZuhJ4/EVJf3FvBpiFo3EO0EqBz+FQpJDeWx8u0eM4GPlPPvW6Qm7uxXmaON2W6h4UfKUJp32S3&#10;8lmVgVIz97pTtVSVmQRwOEz94dqhgtZJFlt2sWZmHEo/h+vvTUbkNGXLLBFN5l2szRjjCtg1Ffza&#10;dq8BWOR4AOwbkfjVnX7Kb7CqsfkB2kgYINZvh3Qx9pB3+ZnoM9a5ay5dh04czsxmgpN9uOmtNLJE&#10;2Ns33iM+tdlpGlT2sojuJ5WXJwx7fStvR49P0+MNLDGsgyHbaMitE6jDcyCOFEfHYjBIrknVl2Oq&#10;NOMS1pMiW9uYpLl3GOpPSqUsE7Xh2DdGeQw/rS3lpKSAoMZznGOPpWduuoZ2ZdwYHkZrSLfKEoK6&#10;NqbR5ZIsiT5vTNY/2eWBiGYMR6jFbOm6o27y5RuPvU99bwXAEqHk81zXd9TVpbozrU/u/n4bFI7S&#10;RE7gGQ9D6ULGyMVxwP1qxKVEOGwQe+KVyXrqGnzQuGVhz2NWk8tZt25vTisJZnjb5CB68Vp2jBlV&#10;ieTiq5rA9TobK4GzbnnPepc7nzv49KyMvCdygA+tOczYLQ/f9jWV1cbS7GrexMLdpFDNgZwOteQe&#10;PfEUdi+0sVbPORXrFhdXYws0RBx1rjPiH4ds76T7W1kJArbmVWxW1GClOzOXERkrOJyvhrXpbmRW&#10;BZxnOCMZr0fTtahjt98m7p0A6V5pbf2Pbk/Zo3tpR1Rm7e1Ude12+g2pZMrp/vZrslh03ZF+1tE7&#10;TxXv1ZfMRj9AOtc7o0eoRu8LABQeGz1qXwpqFxOM3EyI/Uo55rd1O31BLdpLUQ7GGQev511whyIn&#10;lUVzHKeIJtTuXEDyRRpggMy5P4V5xrUep2twP9KmG1uOe1dBrV/rNvqafaIgYWYBSB39KqXccmre&#10;YrMsezjdQ15GStJaGZY69cxFYp7hmUdGbrn+teieDNV+0R7UYHdjbivJPE3h68s2LSTblPIZTwRX&#10;YeAZUsbKN2MiyKvPHesKtHS6NqT3uewOGuIRlvLOOcVxXiq0vZQ0UMokweintXOal8R47W48tVyw&#10;4GDWx4f1Sz1RTdLIrMR2P6Vz06clrYcVGq9GaHh3TbuGFG+WTjlG4NbUdhLMCUt3R1654rIfUmhu&#10;QsbY3Dk5rotJ1NnTmTLf3e1ayb6o2SUthizXUWY2GDjpUlj9sWXzM4X69/pUeqTXBJkgjUnH8RrO&#10;stdk+2CCa3YZ7gcZqOeNtAUW3qdBfo91GMfK/wClRadbXkbH5kUZ6noaytQ1iRZB5alQOARzxWhp&#10;t75yB5ZAW7dq5pyaVy1yrY6G3deFkkJ+lW4/s6kK2NvY1gLdK+WRgKel6ycStlGwMVjNylG5m5u5&#10;vXGkaXeESmFN4/ixVq2020hT5ccdOKwvtnl4MbcYzjNW4r1nj3I+V74NcblLa5N9zWNhav8AejU/&#10;hUN1pVhNHtMaKfVapRakVYKelWTdIzA9D6il7wcikjkfEfgVbjM9moLZzwPmBrmbu3uLNDBcbio4&#10;5XGK9bMjbAwasvWNLh1KE7lAkx271tTqvaRjKg43cTzmCBvs4I24XsetRPeIWCuBkdD2rVv9Nnt1&#10;dFV15I5rnrTQtRubhmWXaM9/88V0qN2ZNzlokb9jeI0a8Ar6iuiS6aKAGMZ/lWPp+iTW0A3Hd7Yr&#10;TggnEeCPl70WOunF2MzXbNItQjkt4NsTYYbQeG9alicrfxpLkCTqcd66SaKPKoyFgOBz096nW3t1&#10;C74QcdOK19ppYzldjrBwq5HQ+tXNtv8A65kGW4rGg1GKKee08tswtjnvWra3UbRA7QDn7pqLtO4k&#10;9bEpysflpnaT361QntI/MOzMch568GtMXEU2UK8026tWkjV0blSCCKOZM0T6GQIbpIGSYAru4I9K&#10;gs7qGN5kVyWQcg1tpHJJHIrOA2Dj3rnJYInvCQQj45raL01BpWuWbO8huI8RKZGQ8mrF85XT/Nt4&#10;gQv3x0xz1qtpiQ2jblZRkjd82BVr7YYrpUAHluTz2IpKXUOV21INM1BJoV8zbtJ6lsir0aqwdoVj&#10;LYyMd6oX+nx5/cbUV85C9AfaqlhM9mTG3zbahz5ncjlaRoX1rb6kqySpl14PbHtWbJpv2W3eCBNg&#10;zlQegrQMiTYuI3IP8QB61T8Sy3UNjFcW5BVjgk9QaunJt2NIq5Shvd9s1nqUYDRtzxkEDvRPLD5s&#10;T2LLhkKsF7j3rzzxjrOsRK3kq27+99an+GMt1HIP7Tmdw/zL7Zr0HT5Vc5q0+TRI9HjuD9mUyfNg&#10;8joadZSZmbzrdkU8qQetRi9sIP3hUyBWw2BnH4VK2tafMdm6NG+uM/hTVW3QVu7EubaGa5DJIYj9&#10;eKmjtbqKfbGQfUHuPao4Gtb5fLXCzrzG5GOamkNxM68YdT0z3FcmIq82xrGPUuxedbyfvMMrDse9&#10;W0vIwH78YYCs/wC1TDMdzCAmeGBplpGomkVph8x4auFpnTGKsaIaKRhGihRtyMdBRE7MDG3Djr/j&#10;UHkvG6+x4OeMVLNCyzJIvQj5vrUpMu1i7YJ9n3Oz5DVeQs24qeQay45JCu3AwPWnxXE0GVZ23Dp2&#10;pWGR3k8kd2ysg56c0msvenSI5bG5e3uAcqUbbn2q432fUI18wYlxwR1BqMQRXMZiaVEdOV3HkVpC&#10;fK0JtM5ueY6zZSxeMtMh1C2iG1mGVlx6g14Z4/8ADVn4a12TUfDa3EdnIDjzeSo+te9a1b3kUVw0&#10;iFodm3g9RXJ6zcNcaBFp95aJNAshMZPX3Ga9ahXb32MuRJcr2PneXXZvtaTRoSxbkjj866231u6k&#10;8P8Am2ixpMr9TkkL3OK3/Efgewj0yTUIwD3CjqPpXlhubrTL3MMjCJj8yjuPetalGM1eJzSpuLUu&#10;h6TpOseZbo8YG/jep6mu+s9UkisrZI4yY3z5qe3XIrxvRUa+/wBIsGJkTDPGDzjvXsOj3FiklvbX&#10;Mc0RMA8tmHDZ615laPKzBXc9zpbK7hmiV2A8tuAw5Ga0rSeOzmQcPG57jP5V59N4ih0gTWksOESX&#10;cjdQQf8A69bNhrlrrUEcmn5Mq4GM9D6Vzyg0bNpaNndXN7HYz/Z41DK4yGB71YsZpr6LzHQKnYet&#10;c7p8cs9uDcHE+eRW6JmtbZWK/IBg4qYxuaRL7wtFGWj6N+lV7AzCf96xKntUllctdWbKo3bTx/hU&#10;Nu6mVgw2lT2PStGtDW6saNxCjnzMnkYxmoFIjlHLMCfyq5EqyRcknAqqSscpRlZMd8cNRF3QNlpN&#10;vIxuOOxp4hCrnls9eKrBtjByNrEce4pmmXd15riQDAPyn0qbEXOH+Mti66ObiKLIB4I7V4TrN1cC&#10;4j865DIuAoJ+6P8AGvrjVrODXNPltJoo3Drg44rwjxZ8Kb+S6nmsJUVY8nDdCfT1rsoTjbU0necd&#10;DmL+xszo1rc22pb3PLRMOh9aybe8vIL04xLAyHJ6496i1XS9R0i/g0i6mWOR8tnPy4/pW9PpU2gx&#10;D7VdByYt8Z2fKSR0rfRGdrvl6o0PD7WuqabGouNs2Mrgbt3PQ+lbzafcLpYgt8hSDvYnLYrzvw5d&#10;R2urxIt0bZic5QDB55Brsr7VH0+4Mkt0PIcgAjOD+HajlaZEZau/QXTNNu7WdnZt0P8Atdc1s29r&#10;G4kUNtfblQT1pbO4huolRZNpcZBPvU9/pNyux4GYuPvAHg/Ss5rXVlxs1eImmo8DCR8jnPFX2ktZ&#10;rgsGcMO4Hf3qZNMkeL99lAU5KnocccVVtbHy0eOSRlbON3cj1rJWNEaFnl8Rl12k/wAXUH2q9FGx&#10;GzgkAn3BrPtrNw6nzi654OKnh/cvLJFIWkxgA9M1FrMsu24lib5mLLj8jUkq7YiykE1Dbzqtv5k2&#10;VZhjB6ZqMM20SByVPQjvWiY7E0F0EdYZEyxONwqzLIZZFWLIHH51mWsiTS/dJORhj2q7NEwl+Viz&#10;c9ORUtggaVy+18H0B9KwdPtmaWWQAjeTj1znrW7ujB3SoM5HUd6oeWlrNK6N8uTIOeMGhXK30OA1&#10;O1x4qdNu5UYduM1i+NrWCYKyRHdjDNu611E/nXmsXQVAzNLxjgDj1qrrGgzTHYrFl/iyQAtdkNjJ&#10;y97Q8fnj8uVuCPY1EzZ6nHFdJ4l05beTaPndRgsK5SdnWX5gAPbpVtE3sLL82T3qtHI6Nxj3q0fm&#10;461VkAycUkBKX39smnoehJHSqsbmNs5wO9Sc7iy8ikFyS5YlQfTrUMblgAGCn/a7U856c496FC8n&#10;3poTNC0fByu188YPStiB4EysaKGJ+YisSBl8vaQRj0q7YKoyCWIz29atGTR0WnxxtGXK4yPzpLhG&#10;LMzHPGB6CoreQ7AFBz6dBU2Gf72efWtkYsn01jb2c80fDvhB7DvWhfXn2LTHnhOGK7EGeee9Z5/4&#10;8WhXrnipYoxfaVZS3GFWNz5ik55UGrTIa6m34VgkttHimuP9dKmfmPOPeprjJLNwEA5NIsrOkAbg&#10;so/UcVNfxhotpHycE+9adCU9TOUR7sq0jE9zSSybflyabdusSqPukjJI9Kt6dbqy/aWJC/whuSfe&#10;o3ZRCluyAGSMFjzz/OklZV42sSx9OKmvrqKIHucHA9aqpLJMvEQQnoM5wPWh22CzIJFlclWmKDPA&#10;UVGdqtt++e9OnEiv98HHqOv40Fgi+ZnAxz71DLTLtmqwrv5LP0HpUyK0jHLZBqLTW82Eux5zgVfh&#10;j2Rc8dTmqSIbKTRhpCzcKo7UpAaMvjA6DPFSy4mO3ouecd/ei5IIHZR0FMErlKRlXPr61l35aWdY&#10;41yx5/8A11Ndia4uTtbCMeR/ntSXMn2cYVcvj060mVcr3jLDH8uGkPTPetTSrUxW3mTcSNyfYelU&#10;tGsmuLr7RcEEJ83I5Le1bdyeiLgDHP1q4rS4pa6GNq8oSNj7Vxeoync3PrXS+IpsK3PHQVyF2/zs&#10;xPHf3riqycpHVSikiqx4JaoG+b0pWck03NJGhG3TgUJ2wtP3KBlv0pFbLY20yWOfO0t09qijYE89&#10;6nYjZj14NRKmKAHDr2qRV+Un2pkQLE4xT1jY5BOAeOtIWgQfe3du9SM2/qMYqKOGRZAvmDb61M2F&#10;JXvntTGV2gDNvBwewqysKFVWVVJHek2lSPepLgMJFbaSp5JouD0AQBcDacZ4OelWVZiTGVATHB71&#10;IU3RAqQR6imT7YQJsHB+U1LDzLNrFnccjPrUsMHlyuy4yWUnI9KsaVb7onfAAYDBq5BbFi6txnpi&#10;pK6F54t0sEy8hQV4+lXo7Us6MF4YFD9D1pIIy1tgfeLcD8Ku2+R9lYgkOdp46GuiGxzzGeCwy3A8&#10;zChXZTn0HSuv0qDNuzsOGcc+9YtlbbZB03STHGPauu0u1MkSRZLAEZrWKMmWbS28yMsoByQBj680&#10;27j8y8jcMP3Ljp3rTVRCWj4AA/WnaXaeduc546mpkEUky3ZWrJeQKQoacEsT34zmuo060EOmyW/3&#10;VbsRjr1qpplsJZ1kYEvHGcAd66OC1aazTb16c1nY0uWdPsS8cQA+QAY+grsNJt8R7ugPUetZ+iW+&#10;6EKVAINdFDGqIFXpTQmPAFB6UtMZhnHrV7COY8a3v2dUTdtLKfxrz681QXStDNJtbdwPUV0Hxduv&#10;LgjkXoFPzZ5U15Y93HeQ+d8ySpw4GRXm15PmsawSsat6vm2sqI21uxHY1lSW989rJJ5/78Dhs9ar&#10;2+txYZfOONxGH4JrRgm+12DSRgK2cZ9TXNI0ik2cyrXs+d8wkYdxwcV0VlbyQ6ak7uGYjgd/yrlp&#10;Jo7HVCrNsds8djW5btJLOjLcJsx8wGePqKyla5cEbMU8bW+OVPce9UbmbLq0b7JBxg9DU8MJMuVb&#10;cPyqnq++I+dKoVVH3u4FS9RtFjck6jevzdDxV61+VgGZsY7dq5ia/aIrN5gKn8jW5perSOgUgYxk&#10;gjtWbTGaZ24yrfnQ8ZSPfu3e3aqz6hZl9ix4f3PFSz3qRwj5RyOBRczUdRIp1kVoiwUkVzt+fIuW&#10;8yYOwPGRgmpJ9St11Fmb5T9aqapHaX0hkgu1SUD7rDjP1rSE7aM0jsYHxFnX+y/tDLtxyQvU1maP&#10;LcSaJ9jtbhmLAnAOBjsKZ4jvXaYWlwyTpk5XqDRp1xbWlxCsMRWI8Mo7fUV3UpcsTCTvK5xWuLf2&#10;+rLF5Lohbq4yuO9U7jW57J2h8ve69BivaZ9P0/UYB50AO4DBJ5FQReFdHjUTw2qNInduSaTrRe6E&#10;qL6M4/wdfT3luJN6g/3Qcj8q7fS7qSL5plVTn5tvORS/8I/pmfPWFYmxyUXH8utWtN020ZtkZkLA&#10;/wAR6j6VhKzeh0RbRpQ3BVVlyQuRx0zW1ZXbxjG0bW6FmrJnsRE8YdW2n5c5q4bZYogV3FV/GsnB&#10;F6mtHFBMu4khucP1pqWHloVeTzR6Y4qhZXLRj7x/EVpQT+YDycitYysJxV9DlbrRYIZ5GgeSPeSx&#10;I96wL7SNYWYFWjNvu5wOSPrXo1zFDcKVbhuxHUVy2oSXtncyK8zNbYII44r0ISjNWZyVItPUwxo8&#10;9qGkV8bskAVRuL25sGdmmJgkH7xW/nXV2+qQyRLHJbOflxuB6iuc8V6Lb3UbTwSTKQcsjcYrC7Ux&#10;NWXulKP/AEuB3tZF8kckMc4qqNU1a3QQwJmNX3KRwPr71giC5W4khguZI4yfmVTjPvXY6pdRw6Ja&#10;pOriSOLBOw811c5MVpzMe2qSXFtG5hQSfxkdPyrP1LV18oxxu0ZbqVHSqmn6jH9lSLcM5JYHg1m6&#10;79oa3Y29u21v4iOFrXn0Jn3RNHqVrJDJFI8shQ8knIP1FY114lOmTbEK4J+UA4zWBpH9qW+umWey&#10;uJ4QDuEfUitnUfCFzqkS3XziI/MpHUipnC6uxwcmtDZ8N+I11a5EckskbL1UPkf/AF676wtnVxIj&#10;9tysPftXnvhjw7ptp5cr3JjmQ4JcHn0r0HTLm1tYAGu1ZsfKVbNcNTlXwnVBWWp1fhyEzSOzShWR&#10;f4jxVfVbeFNRwysN68Y+7WFbXqz3JYSL7YbirGoXUkcKksMr0J/lUud7RsHS5OUhjmDOrnjGelaV&#10;k8cilVFcZqXiO4BjWax/d9DKvXPuB2re8PapHJHubKjGfmXtXNVVjSErmhcw+XJlW684qq7mI/LJ&#10;iq+s6pGoG3OQeMVmwakkoPX8KzvoQ9XZF64gNw29JPLIOcA8GkiW6t2ycFScjJqC2myxxgA9ya1l&#10;ZGgBIL4HanrYp7DvtHmYDHk981ZilMJyW+XuKynmVXzsZV9xV5Nk1sQORWfUhT0NW2v8gcDmk1p4&#10;5LF2bGcdaz7CM4Zg544NPuxFdRPbBiG9R61tTTTHPWJ51f6Xbaldy+WWBXJK9K4jxbb3FvP5McjR&#10;nOArc/ka9TlsDZ3Bn3EnpgdxXLeKNKW9u1mVWYg5Qkfdr16bvZnK4+6khngjTSIIbybcxbIZieM+&#10;1ehaXArbo2nAjI4BOa47QrptLsWt71VIByMdqfZeL7CG++zwrnvknvXQ5K5rKcVZHRar4VjZ/u+Y&#10;jHdyK47V/A19HLJNps4ijY5KOCQfxrsrXxsqypDGqyKT0P8AjW6119shW4hG1T95DzUXZPKmeCax&#10;4L1WSYi4n3NjgF+Ca1PDYvNDthFq1mL23A4WRckD0z6V6Vr2mtdjNqpLY5UDn8KrQaFeR2RYbo+C&#10;CsnOc+1Cv0HFWvY8x8XeHdN15Gv9DtxGhG4lR9w+hrhNMuL/AEfVhaxThHJ7969ohvLfSLmawu7V&#10;Y1usASJnaG7Z9K8q+IWj3Frq0l4UkVgcYI4x61bSa0OTm5JJrbqdZYpfSyia4uw5xxs6ZrfsmKlf&#10;3h3D0NebeG9cuDGIpic/wnPB966C31GR5+JQp6A1xVISbselTcbXR2s+qLHAwaTI/umoPDuqQPeN&#10;HMpUsMZbmuMutRljuldhvHQjpmuh0mCS5VJIIGUN/eGDXJUg4LUIVG3c35Gja+KqV8vOM1aksZRg&#10;wPuX0qvpmmSJPvmXHPc11lpFB8rR7T24Nc1y1BNGRawtGn73cGxUb3MazBXcnnpXU/ZbZsllx6+9&#10;YmsaBI8nn2rJj0JxTdVNcuxnKnK5n6kJfLDWzEg8nnpVnSZJFwHkyTU9nZyQxhJ2B4qY2NvsysrK&#10;c9O1YtoahYmkBxuz2piXhTAbA56mnwBY4ipOaqXZVZOoOePeo3KRqrqRCA4zntV2zvFbDfmKwraI&#10;PGPnOfTFTqTG4G4gCm0uhpaxvXMFteR/MoDY+9jk1kz2TWzEoqkey1Ja3Y3BTk/StOKRJBhgC3p6&#10;UozcTGUF0MiGQ5Gev1p7SR5wflJ9OlaflR5z5Y688VFPaRt8yqBz2rRVkzPVHOPfTNMdg3CtGz1W&#10;QQILhdp3YX29KpW9jcQXhl3IyN6npUt3G7RnEO7ntXSoIUots0v3MsnmbAZCfmPrTL8mNSqLyCDm&#10;s2K/VUGdyyL1UjtWvBeQXkC7VIb3FO1ndk3tuSWcolCfKVOO9WzNNA4aM714BXr+NVYFbcQ2PUVK&#10;sjQ3UalAEPXFRJq4Jmh5Uc3zIdpI7Vxmv6beyTma1dgWfDH0/CuruGKzK0bbN3XHepY2jZtrYJ70&#10;RnY0UtLHBXtjqttYL8ruxOM1mz3epQLB5m/I6qBnvXo2rmG3hVmXcpNZUx06S6zsILDbkjjpWsW2&#10;JpcpTsL0RhGkOVIySe1PuPJlnMytweopx0dLiJlt5MNnO09x7VhWcN4buSOeNkjUkLj1pOPYV2oH&#10;TWVtAw3r/wDXHtVLU2mhuPs5zJbyD7uOlVLbUWtLg27En0HpTp9ctZnKbCXQZwOta01YIzVmcd40&#10;WKK4a1iTdvA7c0vhjQZrgAuNiLyRnpWn4qvNLayW+VkMoPTuCPWpfDHiK0vokjhmTkjcO+a6+f3d&#10;DCva6fQtf2DHYztcNdyFZQMpnOK17Cz05rfm3RyOCW5Jq9d6dHfRCSO5wqj8DWFczXVgkh8rEK8l&#10;jSd3H3WNRW5sRfZl/dyKseOFYCo7u2ubfyprWTzP3g3Mx7Vij7VqVsJLaZVOQRkZz61s3Et19gEZ&#10;54GCvHSuKSd9TSMlt0NHy/MQsTkdxVC4kjhuPLniO4fxLzxTtIurqS3PmRBWzg5Hb1qxLsmfbKV4&#10;GAwHOaVjSM9C0r5Rdq7l2/ezU1pceapjcY7fQ1UtlZQ0TsPbHpUFxcrZCR53ZYwc5xUezNIyZdtb&#10;oRzvCVLOpx7U+8D3Eq7cK1Z/h++sNS3yQuRg9a2XtnY7o2UnHBqUlF6lKaexXsZTncy7Np65rURY&#10;ppBlQWIwTis+NHhDJIq5OcccVNpTEblbCEEbSKiSvqhE93D5lrNbyR8FTgkVwOs2wFvHZo6kplsE&#10;dK9FnEsq/e3Nj864nVLG8/tKdmhYbcENjqK1oTsynrAwZ7Uyab5EjAoSd4PUV5F488LxWLtLb+YU&#10;Y5xjgGvap4Q8YBPzlutU9Z0cXFqVKq4x8ysM5r1KNW25ilpyngPhHWP+EfuHLIrhjg544Nb9/wDE&#10;FZFCpbNIR0DHGPoaueMvB1tGHksoFifOdi9M98Vw2oaBfW43upA9PStZUYTfMcsqLi3Y9Dt5NH8Q&#10;WkczTTwuVG/ByVPpzXXaJp1jodt58czb8qxA6sPWvFNBm1SznDRpmAffJ5GPWumsrzUtSuBPpaM7&#10;jGRI/cdsVx1aMtr6GUXb4ke86DrdvqB8kBfNUfI2OvtV+71FDGbfzMlWwY2XBJ9jXm3hi/1u6Yi6&#10;tfsssYCsVTAb/PrXS69qlutpHJNK2G4c9SjdM1wwjaWp005XR2nh+8WS3MaoV55BHNTSW8UV2XMg&#10;3SdSKwPDl409qu6eKR0A2yL1I7Zq3qkOqRTpex7J8ODtxjj196tpMIy5kdKsyxIArg4HPvT5Z/tV&#10;sV+XKj5SBWM00hjV3QgsM/SnR7iP3LY56ZrNJlruTWruC28t7A+tXTNHFJGuDvfnOMiohEq/Nuzk&#10;A8jmnSxZjV1OcdabH1NBZwgyMBu5FNYJMWZvvdGH94etZ7yqyY3YNSLKFjjcH7ox9RSSY9jwn46a&#10;DdWetf2k8SvbNjy3Tsf6VSikg1WzhhmnjcbMMrtjHFe4+PNFg8QeGZEAAlQFkOO+Ohr4+8XS3EOu&#10;T2du7qIW2sB/eFdtFe1Xmi6iSSqot6xELLXFhjmVgsw2NvzxXoGuaTNqWm2+2ZkfYD8vIOa8t0Tz&#10;v7TjmuIzLt6gjmvcvCy/aLZfOjCxlflzWtWXJY5Ivmm3YueC4UFhHZygCWNQBu53e4rqIjcQ3KRs&#10;qbR371maZDb2swO4LzkY5xW3BDbzzCTfnI4Zef0rgnN31N4RUFYkuPOHI+6e1W5ktfsqxyQqZSOo&#10;FVpLeRrcxmZSynKsByAO2KbZG/YIZPLODjOe1EZPobruSWytDAVVDtU8cd6dFbCV8FQCfU0+ZXZi&#10;j/uz3pBHMpRyx2Djg1ogIZ9Pc25jEpQqeCTww9xVdrWSCNZFkLAdVzxjua1r1pLi2xCGJA4AHeqF&#10;hHdLvW8BDA8HPBFaWdrhcghnUFo2ydx+V8dvQ1NbXCpc7JCQuM7hzVmTyDCsfkrnGRj61Snjgwu5&#10;vLIPQ8/lUNDtoTzMJhlWyCeCRiqepD/RghGTnk46j0qaSPysLEzH0yOlUrqWbOwoW56inEfQ53T4&#10;n+2M3ClnJ/HNakmmGcEsCwbjcf6CoxCFk3YO0Pv+oPX9a0bmd4LTzVfeznCIDxmt5SfQ50rSOF8U&#10;+G7dYn3TqHxnj+VeUavYNDK2/Iwa9o1eSCLm8mIlcFtgAyBn16/hXnXiW28x3aP5MksPetYNst2t&#10;Y4d28t+TmkXnLdQaXUVeNzlVBHoKqwT4baelW0ZvRjpwe1SW8jDg4oOGGV5FR4xUjuXFwwpj5DgD&#10;pSQsAAPWpwik8sB9aQ2OjQfKQ/f8604ZtoWOQhVHTAyapQwRqNxuO392tGzRTg8kdi3ArRGUi5bS&#10;ZIIc465rShljZTlvmHSo7O1eTHlmPODnGAMVentGaMeUBvHotbxRjJogZW8okZz6Cp9PkK6VdwbD&#10;lBv4HY8Go/stxEm58Y7Cq1vqH2e+DsQV+630NJvl3JaudGXYBHVSxUDAHfjFaN6QqqN2cdTVGMYS&#10;FgcDIIOak1d/3AJxh3AODVqSIsM+yrc3WWB2gAH0IqxqUnkQhY8AgYUelXLWPagY9cVnagpmkftz&#10;gex9ap7ArszrS2ebMkjHYM5LVYeF5TsRtsQx8w71cIKxqBjaFHGO9RyKwQ5PNId2Z99Pa2i42l29&#10;vWsm91FFuVilTG8DaM9SelX7uWKNSzIG56tWYzpPOS0P3RkErxntzWcikjo7Nmhlt7fbyQCT6E1p&#10;35xGY1OBnJrL0eTeDOV3Oq4HuaurJ50IkPzEjk+9UloQtxseFTOefWqFxdCQbRxuB2+pA71NNcAO&#10;EAwM4+p9Kzp1xqURwMcgH8Kdy7dSzEm1S5yelVp13F5ZRgEk49q0pUHk4X2qvdwmQovQDt61okki&#10;LssaKN0BbGAT+gqS5wA7DpjtUsC+XbLEuBwd1V7xf3RXt1OKJOyCO5x2uHe7HNcvdkbiK6XXJAhZ&#10;VwzZ5J7VzE6/Me5rgk9TujsVsfpSZBfGfrmjad3Ximhfm7kA0kyiR/m69uKUrkfLjp2puQe2KVVO&#10;7g4ouLQbs4GfrThkpgUSj5gc55p45OCu3vTAiRTnAbipIT1X061EflJA9akjALck8d6BE5XDAjOO&#10;KSWPGH5O409l3gBQc9citC0tzIvQ4AoQ2insZgMYq7aQeYGWQE5GKt2tkWfG3lfWteDTdoPGNw5G&#10;KdmTdGHZR+SyQzHAJIBA4A7Van04/ND94OvTrWoNLYh1ZT8rY+vvVuCx5VyvA96XKwukZ+gWzWsH&#10;2eQs4/gz2Fa9vConOV6DinLassxIHHbNX0h/0lc9GFTZ3DmEt7dgg9quQW4zExX7km78KsWcKsGx&#10;np2q7bw7QeBkdM1tEwkR2IY3ttCQDg7unr3rutJt/Kj3txkgVzvhuy8/VJJDzsRVFdbuUlk4GzHS&#10;tU7Il9io4aSC4c8GMn+fFbfh22Laazdy+B/jVa5tQtrswcygFh39a2vD6N9kijUDAbBrPqUloa2l&#10;24WYyYwdmCK6WwjwIsAdazreHa6oFzkVv2ERBRfQUWA1LOJVbaOB1GK0lHFVbWPaMkcirYqooGI1&#10;Uru6VSmCMbsE1auX8uJm9jXn99rWLu5hMgK7vlB7Gs6s7CKfjSWG4ZobmLdtYqfrXH3mmQxxiW3T&#10;YpBDDH60zxX4nRG81RIwY8qB1Ip3h/V01Gz8xcsjHH0ryazkpcx0U+xxXi/TkuApSVEeL7pA+7Tf&#10;C+sxpD9k2yO0Zwzf3j9K7+5sLaZWaONFlI4YAcn3rzPXNP1Kx1eT94sJYkhh3FQ6imrFP3XdG34j&#10;0q31CH7TCcTgDp1+tM0GznhVWklxP0PoazLa7vYYt0l4WbqCex+tXrHUnuXjklIY5AOwdfwFY3ls&#10;zRNN7GzeJdw/vo8sO/fFEokurNjLsLEYw3pVeXVI5C6xs3ysQy4pt5cRxmPBO1wMk09RMybu1aS1&#10;a3j2qY/u555HvUFvNqNsihpAzD5cAdq3fPsnQnzY1JHDCuZ8Q6gtmSwmWVTnaUPIPpVLXQm/LqQa&#10;7q9zHEDG+yRTls81R8QePIINGSOFpGvONpTqpPX8K5LxP4ijW0O6R1nZecjp/jXn9ncM11ueZiCe&#10;cnNdVLCqSuzGVXWyPTLTxZdSbDcR5BJO7PIqV/E8jyGO1jV8jAJOMVg3NrHYwqRfW93DIAUkTjj0&#10;OehFO8N2d1I0ivD8mfkcLyQa0VCC1LV1obVlZ3d/cMz4VxkkE4H4VsaboreZk6gmMbsEZK+wqx4d&#10;0u9farR4UjbljyfpVy50240+5VVjdlc8En7uewqJSXQbijY0+BlgCtciQD7rA9R7irqRq0TIGZGI&#10;xkGodGsbh2GVXA+9nqDW5DpLZ3NImPasG7GiicvdR3FiF3XDyqa1NJCzqk3+rZRzRrOnyYIRwy59&#10;MVXtN9ru3ncMYHFVFKwouzOrjmZolUmJu2D94VPExUExhXXPIzyK5OCeSSRSW2npx1rct5ZFTzYc&#10;Fx2Izmk4lp3VzQkjimbBRkYdMiq7/aLSb5G4PTIyDVmGczqN67JB6VLKDs+Yg1NrFXOa1vVZ4hvW&#10;PBB6DNZVhJda9IfNxsP3sZxXVyQwsG+Q5PpzVBbwR3BEKBW6crgGtIyaM2tdRj6b9ikjRYi4A69c&#10;1elS1EcbXcIaPPpxmiO+YuBcR899vSryzW80PkyKQvWtHO41Gxiav4dstR/eWMcUEp5PG3Ncfrmm&#10;6gZf7LlhlRgcg8kD8elelRLEuNrAjHBp+TIjrkE4IBIzTVTlZEqakeL6j4W1VLZfKXcy8g9M0/T1&#10;1TT7RoZAsiuBuRl3Z/wr197hhbIjJG+wY+ZR0rmpJLSa9wY/LUnBXOcV205qSuc8lyy0OAv1uIE8&#10;2K22FhwAOntVTQ/EEsLtb30DeUfu4ONvrXqsmlxTxAiNWU9jWBrXgSw1CMzwQNBMh+YRMRmqnVWw&#10;uSV7o5Ge5tL24WC0IVjyoOASK2bHSbiKCQsqgqARu6kfUVz1/oUGn3iI247G3Zz0P9a3odRitrIL&#10;Dc74lHClqhwi4lxktRLiQ2ZV2ZUPqOhqUXD3YH7wvjp82aoX9xpWrJ9mt7pkutuVhYct7A1R0I3+&#10;n3jxPbl4nHG4f55rnnTUVcqEryszqp9LubixcwsrOF6E849q2tChEcCCYAHGPqazoLqFLf8A0h5I&#10;BgHB9az9W1CeAqYbhRH1x14rhqRbOvmUdjX1u209kPmRsmOSdxrM0uXT7e5G6VWX/aPWn3N1DqOl&#10;AsSsuMbgeG+tcZcXcNvK1vJKXweOM/rWULmcnaR6LqDWixrJbhdpPOD0qazLNFhZFBI4BavODqNu&#10;GRVkc4HOc1YuNSm8nzIZDvT5gpNawg5Oxm57m/f621remJySAcH/AOtW/wCHtRjvozJHGQn8J7V5&#10;2mrzagxmlRC44OR1NaWheItQt7tIGiBBOMgcYq54e2qFTa2Z3s1+tpIOvPB4q3Y3EE7F+M+tY2uX&#10;ivp64CCTAPI6n0rlrPXp2heOEDzRnp6U4QurlXcZcrPQLiC2klO5lye+etV77TbWOEyMw3Ht0zXC&#10;C81JJBJGJ9pOWBBwD61qLqF9cxATEu2PTpXfGfLGxCv2KOtG3kn2beDwR2xWbJ4aSRDcR2oUjncz&#10;YxT9TuPJYmWMqc9O496jTxFMsXl7RIgP3SecetJV7MFFW1KttFDbXatNMRjv6V3Ok60gtfLimEuB&#10;94CuAfULW5kJ2E56gcH8609JNvIP3SshHQk84roburpii2lY77S76R5AZMbQeCvWuiS48y3Kxp5p&#10;xnYBya8yTVBargyNvHt1FbGj+Lo7bYW2k9qyVXldmCd1YNd0O3vpfMaEgjqM0X/hm11nSo4bgnzI&#10;/k3H+72q9f6paXLCaSRYZTyOeGpLS6EVtu8xSzD7wPBrSNToZpJaNHEXXw+gs4wqtvUZ6KBisS/8&#10;PJZhikhYDkEV32qaozReqngjPH4Vy1/P9oJWPpngVg6j5tDeEk0c9bxqbgfaF4Hcjg12Om6zawQp&#10;DEqEjtnmuem8m2iJmAUnjJ7GuYn1RftZSNhuU9QKmtDnBVOX3UerSXU15GWtSQ2OV9Kz9M1O6juf&#10;LaRs5xWT4Y1VlASXeueOmcCt8WqNL5gUbjyCO9cao2Zo1ZqSZ0tteStEWdt2fWtDTZPNU7sZrBsW&#10;3RheuOOtadk/luMVnVgtjVS1H37NHJtK9+DmsnUryW3Qt1FaevN51mDG21xnBHavP9RmvJF2xh3Q&#10;nt2rGNK+xhKVnY6SyvWnXPPTpU42h924Z96xNDkkhiw2Se+6ta3G5um32pThY0VtDYtJlVR3FWWV&#10;ZANqhwevPIrMRSq8YxVqE7lAbIHas0Encu26iM/dBBHHqKkW6kjuOF+WorZsrjdkdqdMpDB8ZHtV&#10;WVxS0NCK6DsCfyqdpowMisuAK3tV1I/3Y+b6Vm0rkNXONh1a4kvPLUhox3HUVsWzzAqMb1PIHp7V&#10;yo3WVgtywLENh8dq3tKuGmgjk5Ab7p6V6TVtjJy2TLWobopFuPLVo84Perdq0Tx77fGCecdKyJru&#10;dJzC67oscn19Ki03zILoy29wWUn5opBwR9abTaFJanRM0kZDJk89u1WYLl5BiRenQn1rKmuJknG3&#10;kEZ2nv8ASmwT+dMssTNjjK+lZuGhdkbIlkE/lyY2DlD3pXuGR8lCeaiyJCOQDUt1FJ5JZcHAzjFR&#10;ypitqWJ2iuI1RgPUc9K43xhYX/8Aa9ibVX8tsZZG4FdMsalk8zkjriroZCjRsoPdaqMnBj6WZzOl&#10;XU1mWeQ7xnDHNaLtHPGZ4sjdyc+tWprG2ulJLYP8QpF0/wAmLahbFXGUbkqDjtsY80dhK5WbiVvu&#10;n3rLjtoVvFlmi/eI5xz/AAnsa6CawCypLtBx68iobm2iM/mkAHtVXE02rFS40PTUuRLHbozZ3DPQ&#10;/QVHDoOmyX8zLbrbyMMnaMCtqa0M9pG1uw3x8c+lVrm3Ozz432XCjDd8io55X0Hy3toZttFf6Utw&#10;8m540YYBbPy+1aFpqEF9YGN1Vi3VTzg1FLcvJZSwsVV2TGPWsTSUW1uxBLMC7MWUdx3rrhNuGu5m&#10;1ZXidNZwQRRYjjWMZ6AcVYV1ijDFQRnn2qtdJcNDuR8Y5PvRBvFsRMvEgwMd65ptyKiatrNaTLmN&#10;lJJrO1aEwzPuJ8rGQ3bFY67oLt2hl2FPmIz1/Cqd54kuLm4WzkceSQQQPX3FJOwqkuW9zYNzbL5E&#10;3m72VeoPX61oXX2G/sHhujlXXAIPQ1xJmR7kGJiwHBx2NdJpyRTWyK3zSqOQOgpylruYUqslMj0P&#10;S307d5cm6JuQa6+0uFEK7iNwHNZtjARCY9oHHApksMsEocN97jaTkfhWMnznXBW1RtyJHPGCzgHP&#10;y1m6yZ7Qq0UZkU46Vz+peIfsMoik37gex4xV/TvEkNzCrL0xwT60leO5P1lRlyyL1rdXSsrjevPI&#10;PYe9bcLxz7ZTkOR36GsxJFnj3bhnrxUP2p442w5yDxUtJ/CbJ3V0yLXdIdQXtIAQrbmwOce1cmNc&#10;t4NQkspHjmYLyNhyprrftt4t0s6yIyMAGTHOaS+sNP1Em4ntY4Z24MkagE+5FaQqOOjIlK+25xV7&#10;o6zwtef6wHlsdPyrk9Zs1vLoKIQ4wARjANd1d22v6bBdwW1mssLKfKbcMMfw6VzNlHNNp0txdxi3&#10;uo2xJF6Cu+hWb3EnNrXc5HWPDF3Ba7tNjDqVO+FV5z7HvXOaDONNvGhkjkjcPypyGB9K9U0+6fzP&#10;LyOORVPVtPtJL0SNbo57kjmup2krMhqMokNn4o2NG8qgrwrsDzj3FM8VajBdahAquDbygDcrY3H0&#10;q5J4d0+6t1ERWGUdGUfzFR3nge+32rrtZEcSIynjNcM6ShrczldJ2PQ/D1osem20kcKq23a20eld&#10;Osha3HykqOtc9o1zd2NukMm1uMLgdDW/Z3cskW4RgY68da8+Uncyp3ikSShWjWRlUL0/yKiijjwT&#10;CcHOakRQQWYE5NPlht2+87DtxVxnodSm2hkpkCq7DII5qWCUDHOB3BqvdKRafIzso65qqkk8VuHG&#10;HJJAFUjS2xSvmvLbXiXiH2SQjYR/D65rfhjR41XuRmsXUtXP2Jla3HmKM4Yd6foGtpdLtZl81fvA&#10;dRWl79DKpJQdzpU+W0ZDjO05B6EV4rffDG01S8m1e3iG15mYqw75r2OC+hV3jldeR0PpXPyalFb+&#10;ZDbsikN930GfSrptwegnX9yxwEXgews9lzdW6uwBAKjGKW20mWwvFlaTzLZj8iHgCu0u76O4PlsM&#10;9Oe1YWvw3TxxCJWZNx5HWtrc8blQnFolPnRXRLqkZdFK8cEHsDUV/GVQSKxDZ5CH9anWzvZrOOe4&#10;jJEQxnPOPWq0EgkuTb7ueuD6Vz8vU0Ukzc05ne2EiH97twx65FSDd9jMeDkNuBXsKpaHN5F9JC+S&#10;D90571ovM3mSYjKY60ovWxcH0IENwy5Ls7dver8W1wi7SGz82apQsrBmWUD2q/bhwCc4yvUYIrSx&#10;VyZ1W3OUPHeql5I7yqAvX9asx7lOGwFP5GmX0PyKwGGzxiquBXkZUiCyAYyOvGKdcRQ3FsGRdpAx&#10;hxyRT4WY5SdBgjk9arXH7kt+9LKOcnjFK2o0xkKqCW5bsuDwary26rIzsThwVIJ4oga3aQtG3O7J&#10;IOAfwrUa3t5IS+C2ezn5SKQ7nP3FqSqbmK4746iqhXdOQvKxYIPvW49nscoGHl/XNVrePyfNdUJ9&#10;iOOtaX0Ja1OJ17SS2oGWSQs/centWLrfh10sTcSkR5GVTkk/hXoq23nGW9mXcqHvxyOtV209r2Ge&#10;4w3oST2PTFdEZ2RmlqfO2vWboxHlkHPORXNSxsrehr2bx7oi233ZnmnP3sqAAPSvK9Wt3hlYSRMp&#10;HTIxWqdwkuxXtWXyvmIB7Ckwc5xUKSDcPlxVpXQj5aTRCGk4OPump4ZlxtJz61C6ZOf1psW3fywz&#10;25qbDNSBjurXsogcGaVEB5xmsSFGbG3JNXLOK4JXjOPU9KauKR2ejtYKQsMm8jqAMCttEXG5eBXN&#10;6Mx2r5rtnHOT1rXmukjj27sccYrdSaRyOOouoSYhO35j6VyLgyX2CAMHOfYVrX98SpAIHbPrWKd2&#10;S2eTWUp3ZqlZHX6NcNJZJ5nPznGe2e1WtQxKkMfUNIOax9ABWxYs38XAP0rXDq3lOeijtVxloZpa&#10;m6mAm3gbRg1QhVpJNzAkdelWI2PkP9OfpU1vGyqSe/StkyEipO2zAIJPYVk6lO/llUx82ea0rwBi&#10;Sc59emBWNeh5Zlji6jj2pSkXFGW0c8shO4sPftUK/aFkaMqoj9RW41ulvHiT5nI5GetUJFZvl4wT&#10;2qGii9Yg2tuNhbc5zknoK0rVj9iVzxuOcVRVS1vGFYEj5T71eulMMUEajaDwfbiqimZ7FC+XkSD+&#10;HnpUAKzBW7noRU8UyzxS5yCuQR684qNYz9n+Xjk4AHQ0Ft3LiNv2RkdsfU0++xFIgUF2JAHoB3Jp&#10;LFd85Zh90ZpbzkoV7sRn6VpF2RFkWYQWiZh1ziszVJWUFeprX8vy7dfmHAz+Nc9qsnzOg/GpnsVB&#10;HL6yWDHPp1rnLjcz/L0rd1ZvnIHOTXPXEhBPauNo64yGO+0HHWoQ746jPvSs2TmmDDNjvSQ2Tr+8&#10;HXFPXch65ApkGAxHSpZDtBON3tmgBwwwySM01kmEi4xjvmmRjfjtnjJ6Crbf6gR/8tB0PrTArPnz&#10;OV5NWYoyY+FzzUSfM4U8Nn1rWtIT5Ibbz1OeKAZJpNurKdynjkCt3TrLzPm5xSaXaZkTaOWHI9a6&#10;SztTEqx7Qfm/zmtowuYykZkFt/pONo2gYNaEahjsA4x/Kr5tMA9mPQ1agskU7ielaWRk5FOC33Lt&#10;P8qVoVjdQV+8atiSFJipIbsAD3ovBgq46A5qW9A5rjDAu5WAz+FOgi3EMvIDc1NZNvyx7HirOnw/&#10;uAW67iahK5XMNt0VFHbnitNYVWDe3GCGOfSqQ+eeNQMDdWrNhrd1A6rgVVkQyXwq+/U7pY02j7y8&#10;Y3e5rpdFgMgaZicyyEYPU4rnPB0YTVJmfktEEA/nXW6Z+6vQrEbYl4HqSaSehXUs6qNgUdNuAfxN&#10;bOkR/K56DHH1rJvMM5BJyx71t2XyukfVfKDn/Cpb1H0OksUJCMRzjnit+yT96np3rMsVUKB22itz&#10;TUBG49BVCuXoV+WpOlIvSlNWgKGuyGPT3YfSvItSktPt0lxsVZT9855zXd+MtaigiuYWcFFUqQWx&#10;zXjtxqe+4ZZVJDN8pYZ/CvNxs+xpSs2Xp7fT7sHciuOQRjFMis0s4TFY4Re1QxSxkDawAPfNStuC&#10;NiQdMgE4BrzZSb6nSkSwXVxFnzo8+hBqrrtlDrdmPK+WUDgkY5qyFmkt0Zo8OOuOn4UkLhW7Kcci&#10;s1uOyZ5tdXL2jy2N9CVeMkbscf8A6qi0mEPK8cLiJjznPWvRNS0+1v5ElkhSRk45FU9d0OP7As1q&#10;qpIP7oxxWr95CV46mPYRmGUfaIyQSPmB61taxp630IG4KuAVx0zWRau01v5ci8LlST1qDTbpLe9a&#10;1kldFB3RrngVC507A7NXOI8XyajpV4VYMI88OnORVXR9StLlJWupEQDhi/U/SvRPFGiadr+nmFL5&#10;UnHQrz+YrzZ9Ak0u/mtmtzdTRKSWC5RRiuyCi15mUYyUtSvq2i6PrcUj6benzSdollISMH0Oa84u&#10;9Lv9O1j7FKIZJCTjyZA4I9c110Gj3Wp6i9nErhyMhMHBB9PevQfAnwvs7FFn1GOPz2HQnJA9K6VW&#10;VKOrCNGVR3SOX8J+Ff7S0wC5haOM/dZmzk+oFei+HPDyadZrEsgkUfxE81ur4U0qDDQyXUI9Efp+&#10;dXLewSBV23LMM/x8muGpXcjp5Uumoy1+zxtkIGPXlelN1G+XIP2V8HjcV4q3qFrMUDRzMPbHFVpr&#10;KWe0EUtwhHfBqEzKUZEtmcKsoI56BelSzXf2f+F8enUfhVS0s5rVcwzl1HVCP1q46LNbtvjIxzwa&#10;e4tRfNiuh8oIOOcj9az5rOUxsNm4ZxlRmpPJmiQyR5Ze5H9abaXRyZVZto4OG4P1pxbiWo3Od1W2&#10;vre5VAzJn5hWxoN6SpjkJJHeti5ghvI/mKtjt6ZrLgsRb3ThSAMcV0RakCjys2rY7mALVobR5W12&#10;61iRSKpI6Grkd1GyFX547mm43Y76DNSf7NEWhfcw7DsKwbmXC+ZjLN1q9LMGjkfknJUr6VnoHI8q&#10;eNtnZsVp7PoYcxFDdu6OFPzAUun3zvdBGkxzzk1g30ps5WTe2MmqZu90okJx6VlKDjoEal7Ho0U0&#10;QcI8g39ueKhvtX+yqTHtY5wDnqa8112a4MKv50gYcrg1Tg1C9ZPLkud68dT0p3ja0kTKcr6Heya+&#10;b2XyYzsOMHJ6VVto5UnLLLuBPeuTtPMlcbJiZM9VFdGL37LYgTjDYxkjmtIVEtETG71Z2OjXKqB5&#10;zqVPDjPeujsmhaU+X82OOleYaLfsbkBfnLdB1r0HQrqORBvUxye/eiotTSLOb+JugQ3Fq95bQ5OM&#10;sAOhrwWee4trp4yxQEnnsTX1reWrTWshMSyIVORXz7458ITf2wZ0i2xscoAec96VOdna5zyi1NHG&#10;2dxdQ3UdzBMHkRg0ZYcgivStA8TWFzFF/bGnSRz/AMUtswwT6lT/AEriJoHsIpPJhABHz5XPI+vS&#10;qmj3kl5MI2+RvU8Vo1PodNktEeo+KvKuLBZtPcTx4HzYwR7YrzfWNQmhufJdJNhxgAniu68O+eYD&#10;AXBjZQrdyPel1XwxMrC5mVWKdNvIYfWs5a9CuRxd7kmgqv8AY8bON2QcZ9a5jXdLD35kkjXB5Ug8&#10;YrqrO/sjCbOVhE68AE4zWRqcJac7ZDs64rli1zF1Wm00c9eQfZGEkKhcDtzVrT457iPznjJXPUVZ&#10;ZVlHl9B05FamnQx28DBXGMZINWpJDUE5XHQ2umugZ1S3kx1A4f6+9auk6BDcxs0ciY4KgdQawrO3&#10;W6vgSSEznBNdrYRW9rCGSRY2x61rKvaOolpqQx6JLJ8k4JAOOvatGz0ezthuSGMuf4scmnWl/EGC&#10;s+/3B5q20kM0YMbsv1rk9pJgnqLG1qpCNbx89iMis3WdC8yNrnT5TDLjJHGCaW6ZpGKK3zdjTbe+&#10;u4BtnO7A70Xktbk3vucRqavduIbpdknRiB1xXL6rbf2fMWbcR2J9K7rxjskdJ7dQrnk81ylzDNf7&#10;RcRnys9e9d1J89riWqstznBf/vgFjBzj6V1mjSLJAHGB7e9VbTRdOSdVdZCOuGPH511mm6Vp8cAV&#10;RsHU4bn6V1vYIxtuc3ciTcVZiep5pIrfawYnPfHpW/rltZQwjam1h6nrWdpywz5VYjgDncetZSlE&#10;iEdbEkc58oQhQU7E9VNNjs7yS4G2YRt1Gc4I/Cpzbjf+6XaP7oOcVatPNjK/K3XgntVw7sUoq5oJ&#10;oclxa5Vt5Ucj/DNcte6Y9vcmJpGOfunpXcJJMLcbJQTjjArn9Tjlkm3sMfSpnNOXuoOX3rnDeI7S&#10;URje+AOnPWsGxsUM5JAJ9TXceIYluIGjKAt0U+lcvbeG9Xkl3W6l1zxzgim4uwoL39jR02Y2s6mN&#10;QT2BGa7PTLz7QAvlAKO49a4mHQ9btZleSPzCeMKORXRaRbarG5M0JjXHQ965p+6dEbtanQgupO1h&#10;g9sU5L2RVO7lsYBHasc3k0j+WqnjrWtpVn5uGkPvyah2krszjds0bITTRlpWLDsMVVu7W3t5d6YT&#10;+8uOtbMTeTBsIAHasDWVuJ3zC28dx0/CsUk3oauy2GSJCwLqAwBxxxmmw3ALlUVjg/xVTjS5jkXd&#10;G4bPQ8cVpRWqIwkbJB9OxolCN9WJEzX8cSqpIznGCa07eZJolcFC2O1cpr+l3koElqUB7Mev5VZ0&#10;G/uYEW01EAZ4WQDv6VnOhFapkxk3e500G4PzgDtVlmc/MmSR2HeqkBSRPvfjVm1DRvgt8tc7HboK&#10;k0jt8wVfbGKmtpyJcM2QeDRcPHtO9efpVX5Nw2ZFK10I5sLA0E0fnZjYfKcZANXdFKJEysw2AZ3E&#10;9ABXK2EF1Z3Pk3DKYznNdFpMsRsWtVfYvOB257V6VmcrT5kpIswSwXuJllDY+XcvQ1ZjgWGcY5D9&#10;fY1gG3bT490JKxBsEdq17S/Atg0mHzwc8YolKxb3szUkIYAllBToRToI4DIZLduT99e+apW8kMr5&#10;D5QjIoinjjmZl3cevepbLvoaGoySWtusinODziprfVdsAkmPynjI5qu0qXNuNpwSMFT3qIwtHb/K&#10;vyg/d6/jV8sXEbWzNeG7tZJQwYAEgc1ZvLfzrciNmV+qkVk2STJGd2AW5XI6VpW87G32u+SB+NQq&#10;eo1IzvPZZ/IuFEcycnmrLXE2393L8vpTLiFbqSPd94EbWBwcVQ1iRbFZA0mfcngVcoLoUk7mmkxu&#10;FKtgN6Z4NNmswytglxjpnoapaBGtzbPIZmYg8YPatpP3IwcYPocisdExQd0VdKt5oj5eS28YAPY1&#10;LcoDbOMbWx82fvCpxMhXcOMH16Gm31vJcMbmPo/3sdzVxWpVrGUmkxXMZdZiGzniuUvbGNNbBkMx&#10;dD1J5/Cu2DpZEbm2hhxn1rLvJI2lMhG7j9K1cmkZtJxaY5Hm8hSku4gYKN3Prmni5JiAOFcdiKa/&#10;lNbCSNiKrShvs5kYEkHmsPkEVoZviGxu7rbNazqrd64jU7a6t74TSNMHUHnPFdxp11cSPIpGAudv&#10;HSo9Wgh1C3S4uEIbGCV44FUrrchpSVmcho2rbm6YyfmArs7DUIwVO7DE1iyaDDaIt5bIdhOTnr9P&#10;pWjpLaLfKyGNklU4YM3GaidnsYxo8r1Z1VrqSpCfMkTOeGJxVafWY5bo2zMDxkEH+RrlviFp19a6&#10;Tb3el4EMeVdc/dB71zfh7W5GsXMm2WVSBw3IaqjSsuZHTVTpJNdTrdahjux5jsSw6H1qvpUZMphk&#10;O1ODu6VnJqEjp8zbsnJyeRU1pdp5rZfDY6E9aU5cyOCpUU3dnpOmLHBaYjk3DqMnJqrdbjKXXnsf&#10;SuRs9UuGb5CyxqcM4PFdZpflXFt5kbFjjOc1zJOJ1YefSxLbyRvAsm0BlPIAqza3cMmSzYwcVWki&#10;VrJltyqyBTkHgH6VhK11FHiSMck55zVctztcfdTOvFv5zboplx25rK8V6PFPZtcSwo7qPvAc/jVO&#10;Ge4S18yEYOeRW/pl0+o6K0cqhpOmG6mnCTg0ENGrnjsrKlwDESFVsZpbyZtzPuyMZHbitnUdPhjv&#10;J4poCgyc44wa5fV8tDsVnKngMDyK9qFmrnNKPvMydc1qaFhHDMUJODhu9bfhvxNrEE0cF3L5kUmA&#10;uTuBPpXn3iO3e1uIVjfdI5JBPT8a6v4bPNa6gv8AaQwJT8m5c49xWeKglA46/NzaHsVr/pMSsZSp&#10;IyN3Bq7DfSWzNGwLAeneufkkmeVPKP7sdCD+taVoGkLK7ZZVznHNeNy33OmC6GxZ6pJNMI1UGP8A&#10;lWtbsjgFiM/1rltNhW2lYNK2W+6Oxq6bwW8qsWC7sZqnBGqVtzoHiDxyR7sKRx7ViNfQWsUkCt/p&#10;CtkcdRU+oai8dnHNHtkUEbwO4rF1pLdANQQlFI69ga1pvoUt7DdTunmTDwbocZOGAOPWs7RFs7bU&#10;5J7WSRmYfvI3PKj1A71C11mRIpEjkVj94cECtqU6VBJHLa7RN5Y83awJ/EV0aWOOvLmdmT3Vx511&#10;C2wpk9fSp5LSHVHLx+W06fKNvJ965y71JbvVFjtywKoWB6E0unXv2SUvPcsHzwu7BH5VPM0Yt2ZZ&#10;aNYrpoUyJVONhzxWgkbKVaUYYdc1nTa2JJAyoXB6lRyfrT7nUJZYXt4YkffH/GT8ua0c7qxcZJMu&#10;f2zaCLZGzMXOGwtZNxa2V1d+fCjiaPkEAjB71TbTbyFElABbtsP86sDX7WzgUSMryjg//XqNeg9V&#10;6DEtdQLpczRkfMeQeQPWt/ymjQRSEs5G7ryRWbZ+JXuSsa22cnAQ9x7V0ksT/LL5e4hM47UeptRr&#10;puxkC1wPMQMxz+XtVsxXeI5Lb5lz86npVi0mSR9uwKTTnX94QnGOlNPudXxIVyW2pLE6eo6ip4Z1&#10;ikHmr5keMBe4+lQxyTMwWXaI8jFNe4DzvFwoj+Uihsdi3sWfMsIZR6N3rG18vaWE05jaQBT07VrW&#10;+8AbTxVmaGKe0kjkkOHGCMZqYyV9Sk0zhfDOpQ3cfltGRMoyxHv7V0cJaT7pG0e1cwmj3OmXUm4B&#10;lZsCRRggGtuylWP920u9fX+lazSvoZxUluTyyEyE8Z+tRozGORZF2479jxVh5IpUBgjVmHJ4qtNG&#10;jStIvAK4Kg1CdymiGQStYQ2+BiXrjuOpq1esgW3jiiCnbwaq2h3snP8AqgVANSSyD7SvmKxAHRe3&#10;NN7kI57xdZ2ul2L3BtVku3yVkkbhT9K8E8VRvNcvLJvLk/exwa998TuL5ZnZQ4+6oPRfrXkfjeS6&#10;umCvMskcQ2qqIFVR6Yrrp3tqO90eZygqcg1Jb/NirdxAMkEc55quq7GGMYrToZNE21sYHf3pyQq6&#10;ZHBzUihDGPmxxUsICqcHNTYdx0UywkOzYxzxWrY65abcSLIWxweOlYFzG+d3P1qmjbXPBzQvIiUU&#10;ehx6jbqu+NQ3GeGqG41eJwPlZD0BP8q5nT9Q2EI8aexK5NaNziWMNE6jP6VTuzKyuXXnLnLA47U4&#10;LnG3k1VsNxj29dvGfWtC3T50HXJqbDtc0rEmOJkZvQgVf3ltMKA5dW5x6ZrLZtk5VevpWnpEMs9w&#10;I1XOSCfelzBynSWQMpCsPTNXp1VFC1P/AGbLY2cV1JtCzA7FJ54qlcyM2GJHArZSIcXcpagP3eV6&#10;jpWbDD5RaeQAt2FXp8s2KrzfeAwe1VcCpIm5yTksetQiJUyep9KvScJjuahs7UyTbjnPYVVwZZ0+&#10;H9zudeevXpTryTcvPGOc1Zl+UCNMkHrVeRQ4IrTYz1M2BdrFsYLHkVbkjG0KQOTzinpAq/Oxz6VY&#10;t4Szhz0Uc/WklcfMRQQiNT0wRTlVpp41yMA8/Sprhgiszdv1qCzfDtITj0FN6C8yxdyfK/zcKPzr&#10;ltQwI2Y5ZmPbqTWtql9EoIZhj0rmdSvWcEx/KB3rKc0XCLMTWWKRsz4Hpz3rmJZMtjFa+pMXfJYs&#10;elYVy37z3rDc6U+UmOdvtTUX5ty1GshICmk3NkbSaRZbhOX6cd6syOuz7vHtVOJvk471aTJTGAfp&#10;UsYxJNy5Axg8GrCRswEvGc8CmkouB0FWowCwjVXLnt60AOsYPOm+VSdrDnriursdLZ2Z1XuDg9MU&#10;zw9pkkays0e1Wxg/0rpIPLjXbgHA7VSZlN2HafZLHICwB24xWsqKziQ88/rWSszMx7DtVtLgbcDI&#10;Aq1UMZJtFiaU/aCq/nUtxL5a/ex1NUUkzJuJA9aZeXA3FRyMYzS5xcpHpq5vFkY7iDk++a1dZPkw&#10;gjOTzjvWTo+43q9wPXvV7X2MkpRT0K8e1OHwsHuX9LjY26E4yT83tWnGoWNlHBI49qzdIYm29eeK&#10;04zkp6d6uOxMkQW2EnwxH90eua1o42PrxWTD894oTPBya6O2QsjMP7w5/GhAiXRIlgvlJB+YHitt&#10;FLapHEhGcgkDvWS5Ka5bIjfLyT9K1dK/fa9NLnakERfP+12FQWXb44uo416kZB/GtzRf9IkM24ku&#10;wA9gO1cvql2POK7hvAGD6V1GgqiGLDBhs6+9HUEzrLWQ7WK8cgV0Omybbc1zFsyqwH41rC7C2m0t&#10;tO3JI9M03IRvRyqxwKZcXEcMbOzfdGSB6Vg2175cjSs3yIpZue2K57XNe8vSr24WXO1RjPuelQ6l&#10;kDOM8bX731zfRxsrb5dyqf5VxUkrwIPNZlUHBD5OPxqPXNSupLszwsNxcsO4x/Wq1xfXVxAQ0eFx&#10;27mvJqz5pHRTSSsbMU8E8QjWVHIPABq9BJ50ZPLKOOewrl7TVJ9ivLaDH3RIgzurTtLxVYqxMase&#10;SOQK55I6EjftrgwhhyUI6A8D6Vzuo621vqoj8s4bOCTj8qvpI3mBdysvYhwRUE6xyy7pI0lUe3I/&#10;wpRjqTJNlmIXskYuImDKeWXPNbdncJcRiBlwdvPHSqGmsnlfuSp29R3FWJoysyTLwSMgelUwS5UY&#10;fiW0XSpDcw5IfsO9c9atDctJNcIm8t+Ir0K6hF9YvHJ8xx6V5vd6fAL2S1N4YeeD3FaU7ye5Mm0z&#10;Z0+C0VlkhIOSFx688VBdaPLfa27SsY+QFKHGR6GqVrDBptuqy32+ZTuJ9fc1rQalCziYTggjK0Tk&#10;1ojZNaGxpOk2Gnti3tkeX+JnPJP1rTWKZSZRBGVzyqHJUe3rXGy6hctcl+QAflxWvpOtTSwkGY57&#10;Eis/ZSauxqdzRvo7iaNjFlWx0Jqlbx6qxK3IRVGAMdSKd/a1wpKyLGyZ+8OMVcW83qrKQQe5rRRa&#10;0sC7lcX0lq2w8rn8qWaUTENjbu7is/UmVrndIwQA8ntVu3mtmgEcbqx745NVNJFL3ieCDzANtzhh&#10;2qy8LIM78cdKxbj7RbSb1YlOvSnvqsqw7uZGPGP61k7jajbY3LVVII29ulVLhrK1YrdRogY9+KqW&#10;epedHtWQJKvO096vXCRX1m0coV0KncCOaEm3YE10LFu1qoGwLjPfvVbVId0e63wpBqhYzRpE1qRu&#10;ZOOPSpra4Lx7WjPupPK1rGm46g2pIzri6khjzIQqd8jn6Vn3etQurCKNj6HOAK2NXt4r22w8YVvU&#10;d64q7hvFj8kIq88ZOK7aST1Zx1Lp2R1Gi3jzBvOkidH7gcit0TWUdjmWHzEzjK84rgtMQ2kJlk37&#10;0xkL0IrqvC+uw3iMhhVYycFWxkVVS97ija1jL8UzaPLAIlQlzj7pwa4++mubcDy7NCgOMvnpXpOt&#10;eG9PvM3VorpIOcIeK5K7jW3uGhuN7xDquDQlGZk4NP3jnZbieW2dJAhB5UHjisqVNyBo85zzXqdp&#10;oejazpp8uPZLt+V2XG0+lcPqmkyaRdtBKwkw33sVlNJOw5xskVdEaaCVZFbDA8D+td1penPq0ay3&#10;iqN3BBNctax7I1mWLoR061sadqFxAdysVB7VzTvF3RafJozptF8ORWN2Wjywboc/dHpXTx+Rb7T9&#10;1jxj3rj9M1aT7QoYllY888iumuQJLWOaFtxPXceQaFWctGbJJx0N7Tr5lIDMMHqMVD4h02z1O1P7&#10;tAWXqBg/gayLO8WR1jljKP0yOh+labRyJHhZC/cCtOVkyieba34TksHluRtuIH+V/VD2/D3rhZrK&#10;GCcukYBViBgdK99MiOhSaMNv4YEV538RNEhtY3uLZWSUAkADhq1jVcdDKT5NehzXhczJd+Zu+QuO&#10;PQV017a6jKTFDcOIjkqB2+leZ+FfE1xbX7Q6hF5a5wG9D716h4f15ZpdvlCRAMgnrVJ2epvGUakE&#10;ch4j0W5RhcFS7dTk81iXF5cQ2pCKc44INexaxNpmoWRbaqSBcfexXndzpiRGaKdkbaeqe9ZOcWye&#10;TV2KXhxpr6L5eXA5B7U6+afT5S74x3Hao9KkbT7jd5UinoMjHFHiU3F8rGAfu8d6z9ndml/d03Cy&#10;1rzMsm3P+z2qxHql9KW8tGYA845x9a5zTrOaCFXdh5jcgA9Oe9bNhcalBICsauuO9aOKZMlc17W6&#10;vNxZcg+hrpLC6fYBJMFB9fWuesrif/WT+WR04FXIbhbi4WNjtFZ8iBWWhuwNulLLMDz27GtFljkj&#10;IYisqWxZADA/HUH1FXIoGbasknI67T1qJRBLoc54hijtleXcxA4x1rgr3xP5M/lSHaAa9W8Q6bay&#10;W3kiRtxHJzXmGrfD64vLrdFcyBd3XArooJdWc81NS90t6b4tHlFVRZVI5VhlT7/WoF8TJJqETEGA&#10;bgAp5A/GtrR/hfHFblZNQwxGQQc4qO78GWOnsQ92ZHz8vHWuiVaF7XLcJrVj/E1+bhGETb1UYFZm&#10;jXcqyrG2QG9fWtm00mIEvLMSmR3rS/srTvvlcsOQR3rnk7u41G2txtjvt7hLiQB17g9xU+q6puib&#10;EJC9hjp+NX7KKGNUH/LLuG5rYbTtNa3b92vzDkjt6VftNOVImUb9Tzqw1maC4wzsFJ5Haty71WF4&#10;VYKucdBWH4k0qeG6LQKxjP3cd6r6au6UJIpZ+MYGDWTXVBCUmrF3VJFlgDRhVOeR61V0+e9hBbBC&#10;jke1dLP4cWezN1Dv3KvK1j/2VfzEwxny2HTeK6IyvH3io3UrENx4lkICSQLxxuHX8aoXHiCRm2pu&#10;XPpWhqvh+Oz01nui/wBo69cKfpWBo+n3F4/yxHCnqRWcqa7i5pc3KaFjfFXD4b34610mmXjY3IVB&#10;AyQx60n9hW/koo3ebgcY4Bp8Hhu5DFlc5J6GlGUdmUvdRof2rbRwlrqbB9KofbhM7NCQYx3FXf8A&#10;hEI5Yx5zkDqQTk0+fw9Fa2jC1b59uM9c1DUW9CteplpqytMLd4y+O/pV3yy5yshAPaqmlaLdyz5k&#10;jwM9T3966X7CsWFb5eMDHepnTiloy4ptXZkrCI9oJLHtn0q1HbQXCHdjJ6qRxU11C0ZBYAr2Oaql&#10;jGflznuK53cG0ieNUhcKFOAeCTWgnzRbw31qjFKGxuXDe9XU3KQwxtxzWbiTruI8jeV82GHQGqU7&#10;ufuEKe1X5oQqFwCRj1qiF81uuCO2KtJHPNy2OR1m5lW8keSMBSvBHrUltN51qu1R82Oh60+3uLXU&#10;9PAnAV2XBI5xXPWLHT7+Wze4bZvygJ7e1dm4TkpLnOyRvtOjT28xCS7SASefrVLSplW2S3mUs6jH&#10;zHrTdPmjuLoxA7jnqx6Z7VWjaU6r5GNhUn8fpWbjuCd46dDp44wtukkPC47dKbFIwuslDtAyc9KZ&#10;ot9GYZreQDcMjmkLFZDt5B61mtdCotWLBuv36qiHY3THrUgvEt7hd2QpODgdM1SmS4N0skUO+Jhy&#10;B1U1ia1q8wuxa28bqFbBZhgcVtCDexpLRNnbm+W3kfLgrgFeafPdspWVkAVuoXr9a5a9vN1rvePd&#10;kANg4wfWrlteRzRKkc3zY6dKrYUWmjqrePzkWaGQdmU5rA1mye+a4U4MjHhSeAf8K2vD0mxPswHm&#10;l8FgB8y+/wBKZe2Mgv2DRuVPQg9PQ5qPaWNI6xYnhS0eG2aLpIi/cJ9K0bdhdRZlXGeOPak0+4ju&#10;GRI1V7tD8rA7Sv19a1rC3VWNxIsSh2yASMHHWuOdbW7JgklZFeDSY3hMyhgerZPf6VNbQ+VFIGy2&#10;7H/Aa17aOLKFgg35GM859Ki1Dyop/IK7XdThc4zjmp+sXNVF2OX8TaHJe6Z/o9z5cgG5H6YPcGue&#10;mt57HR0urqRTNGdrJ1DCvQLaNbi1ODk7sAY7+lZ2o6XbXQNvcxHYw2lV4z+NdFPEpqzJ5FKxxTXM&#10;JtY59PbMbsMg9B61rHzJbCX7OkZkdcFXOB+FNg06GCH7FGo2QnaMfXvV2O02KJFbI6Ee9bSnHczU&#10;ZRZgNY3Ftav55jRiMDY2evvS2dozwrbySrKR93txVzXPlyU+bIy646Y6Go7NhJYtcQsN6MFIPGKy&#10;c2yJxd9C21httHEill289xXCwxxw6ysI+VHkLHnpg16RY3U0ar5mxx6YrmPG2l6f/a0V1DJJBNI4&#10;cqpyD64FaU3dNDteDQ7Vpnm0uS0jDNnuR1rxrxTpl/pmqi+tTLCM7iFGBke1e+W9vEbRNvp1NZ2o&#10;aPDqNs8M6BiRhW7gVpSrKGj2NItVKfLI8Z03xA0jp9pQncdrEfwmus03TxeXMLRmTlsZU8fjWjaf&#10;DqO1vPO2CWPd90iu90LSbLSUXy4EXecf7p9qyr1IX904nhWpeQujaDaxWxt7geZuByT1PpUENu1n&#10;d7A2EXjHt6V0gixkHkN6dqz9Xs4hIj5YbuoB71zxk2d0Ix5LIxLy+8s5XDoMgio7S6SeXyW+XIyC&#10;e1W20+JWAVsZ5wTVPULNrYidEOR2A61XLYttvYsS+dCPkGVJ/A1q6FI23j5TnJrB+0XEcP2htrqe&#10;qEdBW7pRingWaElfUA9KTehN7sr+J9N86GS8BOQMEAZzXmOtSfZIJblVCog5Vq9oYlrSSN13IV5r&#10;yDxlpM0kswikLAKVx616GDqX91lTimrnksGsWh8SLd35LxZ4U/dr0OHVdH1C2McCxoxx2+Zcehry&#10;rxLp32eRlZSrKxBxUGmajcWW3q3ptOK7q1JyWh5s1KE3JH0Ho11IunffB8tsH6dq3rO4VGEinJx6&#10;15B4U8SzXdtJH5exgBnJ4IrsLLWY7xRCkxSbHK9M14dSMoSsXGasekWix3UQaTJGeoNLqFqGj2hs&#10;gDI45Fczp8t/bFEmld427KMit2+vlbT2WKZUmVQSG4P4etSpO5005X3RQW4kUPa3MipGRx6mqOs6&#10;9bRQx29tIhjQYIzkE1gS+JFkuw00ezYdrZUgjHt61zPxA1azgto5IjtEhOBjGfeuinTbkZvq0bN3&#10;dXBBuftEPlDrtOCBXOWut/ZPEHmRkyq6kOQcHNcfYa9FJdBZ2YwE9AeB+FdHoUdjf6jCXfYrMOM9&#10;s9K7OXlXvI451E9xuo+IryHVDcbpNoyBjqTVzSdcuNRkAmkYFGySWwWrc1nw5o0lxFCuNi5IAb7r&#10;envVPW9JhSxYwkLKgIVlHI+vrRaDsNx5nodhoZWS0DrIQWPOeMiunjVUhjHyksOuK8p0G9uoba2j&#10;knHmRjD88N7j0rurHV5JI44GjG7GVNc84tMwje5P4lnnSwLW8jRSA9fUd6wNLtPtiszKXnP4An3r&#10;ori4a4gKSxH8V71Qhj2TqkKBR1UVUHZG61sFvBPY3UTqZI5fQjIwfSu10/VJsorMg42sG4Nc6Zrx&#10;1EZyCpyqt0zWaLm4XUHZ5DuJ/wBWTnj6VNRX1FUXL7yPRrW2R5fMygDfgajvbZYgX3PtPBIrB0e/&#10;aOQB2GSMqDW4l+simNn68FcdKzjM2o13fUpwJmYKHDDtmq96+LorKgDOfmI6HNTXUrQzbfJKkr1x&#10;wT6VDeZngAx8wH3SvSmj0I2aL1jceVEFZgcDbzyRV6OTcm7cMEVzWnSq4EikMoba4FbFq5IYIWI9&#10;+1ZSVmZK6YupweZaMV3McdvSuZihf7jMIx65wfwrr42YAoR8pFYWsKFlxGxfsOORWtOV9DZ6ojtp&#10;mhWRIHLhWxuFU2vZhNtLEehC1DZWt7bK3l8ws5YYOSpPUVoG3jluonDOCvEmOjD3rRKxHQS3kO8O&#10;GC46+9WvtKvvcYVx0IpstgqsTHMQh7Fc4FVZrXyIGWPc4UcE047id7aFVlSWPyyuUfluOtcF410p&#10;YLd7iZUEkrHy4lPCj1PrXosuxUB4KhQeDyfasjUrewSzk1DVYDcAn5Uz970UV0KpqTA+etWjEch+&#10;XHJHNZg+U+ua6rxzGw1J3MCQ7iSI1PCDsK5bG0+v4YrYUkWUbMWPLIGepFSQ7QhIJzVZTJuI3Y9P&#10;apQdse3POaTIsEjOw27hWbKrK3cGtCNsEjg59qbKWPy4yD7U4ibM1JGVgu4itKyufJZS27HoTTBa&#10;x7SzcN2HrSxW+9+c+1Va5DOi065jlTdGoUeuetaNo+ZA3QZxXLwRyW/3ckZrS064kEyLliS4rKSs&#10;JbHVLZyTahHInKsAMDsRXrfg3w1a2a2t/dKCyjcydC2f6VzPgTS0muFu7lf9HhHzN/DkjpXcT6pb&#10;ZzFNuYDCqOuB2rnnPXQtHPa7b3U2pSeUr7AWbaecCsdlZgFI5PNdkZTcS72TY3p3NZOtWKxsJolw&#10;G/nWlOtfQJQvsc3NGwGetVZEy4INbYiDFoyPvDj61QngMcg3qyHPIro5jPlKEkeWGOatwobaHoAz&#10;egpI48y9OBzUjHc+elaRkSyEAqMjqf0pERV+Y/dH3qnVQCTmors/uViXIyc/jVqWhLQkaebluozg&#10;D1qzgRpt4z3pYVVV4AFMOcE/eq09COpQvn3cbuM4zVKS4aKCTaByTj6VYuBuIwOrVmagSJGHNTJl&#10;KJh6tdbWZQQX7f7NZUV0/m7XJZc8jGeKsaipM7ccnvVJYHDFlzn1rkk9TdLQdqVhuTfGcZGeetct&#10;NAVlYHr6V6EkYa0QMuDtHFcnqUKi5ZR1zjNUmV0MhU9uaaVIycVPONhPvTVFJlIdA3yg7Rip0ndS&#10;Aq/KepFOiTdH2FSW9uFGW6dhSKLNtFuIkkQEdiTzW3oMfnXK5jyinlsdKy7bZgKhH412Ph+1zF82&#10;7t0FCjdkzlZF0tIyCOJFRB3zQpweT9asTwiFC3T09azbi48pSzOFXPfrRUiYqRfVsYORUySfL/hW&#10;KtzCRu8zJ7VPBeR4Gd3XsKwcmitzTZ29DjNNZd7gnIxUMdzHnjPtxVhZ42OQpGT2pqogSLFirJKG&#10;HFSXm5pyw6VDHMvB549qe90oOSGJNUqqE4XZqaOW2MvTnitRCFRskYWsCwuyZgo4HrWjFK32WVpG&#10;yWzjJ/KqVVCcWOhuzJdOIVAjI5Pt3rr9K/5BaFuC7jafQCuFgLl1EfDEgV2kbeXbRQnI25LY9RVw&#10;kTKNrFuzdZ/E4wTheCR6Vo6YwWK7uS20SzbEPsO9YvhuRknmvGXcVRjj3PAqe6vTDbwwIOIULNg9&#10;WParUhWb0JLq5j+0kn5/mwo9T612nhzy4bRJJPlkYDgnt7V5fA0lqqalqHmJEWyh2/ePoPWugsde&#10;Wa3S4klIQvtjzxjisJVLFuFlY9AGoSSXX7qTb5j889BS3Or5h1Mwyjajxwr9f8muMi1pWgkaI7nC&#10;naCOM1No+oRvozRlQZWkLlTySexzWKr3KUDoZteV9FujGW5lEGM8kDqa5y/vYbu1ktg+SR82DXOX&#10;Ws3tvcm3j2OB8xAHHNQNcPlpIh5bsc9cj8qyqzb0RcI2epk32j3kWrxSxhTbbj5qB/mwe4FdJ/Zt&#10;tJastu7xvglSeQTWJe3d7C0NzHiRw2HPYfX2rZtpriWJZOD/ABeormkmjojZPRGbZ2TpL5cksY5O&#10;0A8mrUli1vL9oWQow67Wyp/A1DqFo0ok1CMhZVO6Re49xUsN0l3brmQhh1xxWbYrii4jIZWjZH9c&#10;DBp9qZHAO3Azzx1rMupA+dsoLoSMZx+frWjp0pFqJmKg55I+7+VFrDRpPsQoEYxt23D+VX7K8J2x&#10;Xuc5wprDv1+1Wr7GBO3jHUVBpdw4iWObnbxknmjoO2p09xLNES8Y3Ko5AHWvI/iFrEOj6y8jsGXd&#10;uRFPOPSvVZdRis4HuJJljRFzvJwBgevavnj4lappd3rct4vky3D5JcHJH9KvDrmkc+IlZJGuuoQa&#10;lZLcXU4WRjuKg9q0vDuoxtujkBdCcK2c4rymyvllu1iklba3G4HpXV+Fb6Kz1CS1mmBJGYi7Abv/&#10;AK9ehKhoFOauj0eOZY5hFyyEcGtawTK/JlQccY6V5+niL7HlmZG5+7nNdFoPia3vk/1kaZ6c4/Os&#10;lBo1U431N67S6t0MqP54J5Sm23iCK3u0tZ4ZFB+62KlsZVvLKdrK4Es0Y3bDXnsniyF/EL6fcQfM&#10;DgFa35E47ESmoySvuek3ca30h/elYyeCRj8Kighk0+UiOUcdMDrXIpr0j6gLVS06A4IHBX8O9dNF&#10;emSM7lCY7Nxn6VxzjLqdMWmbFnqayT+TKfmPTPesrxBbXe57nS7pRIPmMLjhvYGlmFlJAGx8xHPP&#10;SnReVLb7S7dOSDUpW1HJXVin4c1WO/QGdBBdRnDjPQ100GoKmCGy3pXnesRyaJevfBfMt+MnuKJP&#10;HVjCEMmdpxhiOKz5Xe8TH2ltGeh3LJJN5ixhJPVRjIqpE7LdSkyuhI4Xt9c1mWmqT3lut1aoske0&#10;ZXOcZ9agn1SYvuMCwCMlfcit4XegOVgv9abJtMkOp9OtcrqWrXH210lDY6gk81pXdlI0xn3B1xnA&#10;681h3Wnz3N1C2f4uS3FejGn7uhySTerNOLVNUSzkWLZMpB+UnkD61iaNql5/a3nGGZVi4fy+34V0&#10;f2S4thsVUUFeoOQayDFdWk0klvIGc/e9xXNJ20La1TPQvD+pX+oQlbckKBw5ODipp9H1LzzdRyLK&#10;fvbRgnP41ieB9YjhUwzjD5zgeldba3imYsnEefTkisGnF6G1k7FCK4157hI7y0WKI8Fk7fUCo/E2&#10;lb1W4Kq4ZefX6111hPATllznrkdqs6nYW99aNHH8jnkGsnN82ouRJaHm0VosUasqDgcj1rDNws2o&#10;PAqmNc8Z7+1d0+lvY3JhuGIj7Gm3miafdgiF0LHB5HKn1rWM483vEzjzJHN26TQus0bD5R/EKu22&#10;uSPNs3YPoOQa0rTTbqFXjuLYyrn5X/z1qAaUtoksyoA79VbtWk6FOesTG8oSv0JI9TkWcCQ4APOT&#10;ya3tP16zeZYWlIkP8PeuCupCXGZAp69altJ5AEe3VfNOeSK6I0lylKq2d5qmoGKZNsZKnqRSzfZt&#10;UtQtwu4Y4BFYFtcT3dmIrt/3i4AbHIo015Td+SZiyg8Y7VnNRtdDV2w/4Qvw/JcNceWwb+JTgg06&#10;+8L2dhp813psLBtvIB7e1b5VVwFOT6VctJY2iMTLx0INczm2aKNlZHhsN5dteypOGB3bcHuK0ZoW&#10;MCtGCAPyNeiaj4V0uSc3HkKSx5GeQfWppNCtHsWt1jI4wPUmplKKZrTjywt1POLW8VoRaSIrHkgk&#10;dK57Xry4jm8qBFUfofwrpdf0iezuG8slSOuRXmfinVns77Ehb/eJ6VrFcz0Mp1Wkrl+S8uY0IZQD&#10;ngjmqI1698/H8PQrnHFQ2+rx3dsBuGazNTmjhJmZySOgUda6I0+6JnPqei6Rq0MkG1mK/KDtb1rR&#10;tLm33fI2Xzxg15p4W1pZnaOWFiO2B0robrWjZTI8cMIXvkdqylSdwlONkz1PT7iVrYASI61o2ckb&#10;ByzHcO2a850m+fVgj2gZgeoTsfeuns9N1DYBJcRWR9ZG5x9OtVHDPcvntrYt65qNojAuOevJrl7v&#10;xbEreXbrvHYA1S8YzSWKtHJeG5j6+YE2g15pfajIt75kO7Gc/NXVGikcXtW5bnsml63eTP8ANmM4&#10;3BSc4FO1nVI4rPfcBQexzkiuF8NXl5cApHKd8g49jVLxPbamjZkuXZOh54rN0k2b1JNR0N19e3bS&#10;ZgCTg7emK6nw7O9zHtd2I7Z5ryrS4Y5ZI0lVnBOCoBORXs/hmws7a0jwGGFGFb09KudHlVy6UdLy&#10;KGoLJHIA0jqm7qp6Gt/R9Vt2shAjFmUctjNWbz7FHAX2IWPO1jmnadNYXH3YY1Y9lGKxdWKV7DjD&#10;VpMqyRrIvzYY+9Zd3DHa3qzQW6jJ5IGTmtm/s1+0Bo0YDsKZcRtDhmj6965XUTdzSKsixa6pNGmI&#10;Y9xwM5H86hvdThYbpLcI/AIjrUtUt54wxRT69jWJ4otIYojcp5mRxjPFL2jegS01KS3llcZhun3x&#10;js/Ue1SRtawRutrFsA+7XGQzLeXjQr5ny98dK3dGEg3RSPvx3Ixn8KtxMU2ze0+UHdIzAmrH9oSL&#10;MFUHZ39KylgfzVMQx2bB61PLG0OW3bl756ispR00GmdMkhkiGPSgR7geecdKz9Kv4nQKGDDHY1qj&#10;aVyTioTszbl0uZ8s32eQDpTpr9Gt+druD2puoW8bITuP1rnUdvtBjDkjoMmtlaTIVV35TcWaO4hy&#10;578+1Z1020ZjIqxb2c7xZjxnPQmq13bTW5JkT6Y5rOcVzFSuVkuJuSy8A9asf2oVjB2ljjjFVxkr&#10;leSauWcUWz50ViexFTyxQ0i7Ff8A7jaVODyait7r9+Ttxnj60ssSLBkZAA4A7VmM3l5Ytx6ip5Vc&#10;wqv3jzDwtqkkSrBO44bbj1FdaEgu7tDLGp2jrjkGvP8AVIYdTH2jTGNvdQf6yLuQO49qtaV4hksr&#10;ctdiSQx9CBk8V3SjdXic/K4v3dmdpqMx024iaMLsYnfmo7bUpJL8TOyt2VvasWDxPYa3qJtvs8sX&#10;loDnrn1+lOuYZYN7RSKUxuLE/pUONtHuXpJe6dWokSAztIDnkEd6WG+m89Ix86t95s9KzdD1NJoY&#10;7eYxt5gPl4PArPttXbT72WO4jbKyEAdxWUabuNP3bnax3LrIFUH61E6273czzR8zYJPbjiuOvfGq&#10;LKfsNuJVRhv396v3GuzXUEUvlKh7KD6961SlErnT0OytrGJoRGfmXt61VXSYnvI7iKT+H5lxgZzU&#10;GhanIxWCaI4bo3rWtZeXI+N2xgePeoUmtzWDTiX40aKRG83ypVIK4710FrKt9EbRoSLwqWjJPBwO&#10;R7+1Y8dhNeI62xVrpVJjKtjcO4PvSQTXloIpzMFWFhn/AJ6RN2I9vWsppdC3pqjL1K6uNG1+3Yqv&#10;2eUlXOcDn3rprTUIWhRS/wAkmdhC5AcGpdaji16GSKQQqroH3RLkRv3b2rmvD9zcRSy6c8tvuiYx&#10;xneAwYdCM9jXFiI8yuivd+JHfpuWIxycs4DRt/tVPqDNdfZ7hAjugw+FyeR6VyEmseQFW4lVzB8z&#10;jGCPc1oW/iC3GsgqxWOfB3Bflzgc1wp2OhKyNmyVJNGvPIkYzwy53Z4Vh0qS8jQabFcvIuWGTz3F&#10;ZianDaaneRyRr5LNgZ+UPkdfzrQvJobfTI1kePaw+VQc9av2mokiDTEtpJXkMasCSCT0HFVorHa8&#10;kUZ3KvzAHrzVvw+kc7yR5AEgHGcYYH1q9dacbVIpGmhEsrFTArbmx610U+eWiM+aKvc5CC1BmnLx&#10;5UkjGKW8tYv7Pmjjjwc5BA710szaZDPJDNqEEexctsy5z6ACqIsWbHyuiTNkF1I+hI6jNdFOnUvq&#10;ZSqQ7mBo6NJFtkZhtxnA5rm/EV7Nba8EmiLRoP3bEdRXpTadp9q5Fxe21nkc+Y4G5h2UetZ2p+H7&#10;HU4jNqMhigtzvUIwEx98dh65rshTknqYqpGzjcxLO8iltf3eMgcgdqkWVTjPB69KtaTDp8s2yKNx&#10;Go+YsNrFe3PetGY6TasI4XjdmYAGVsKPbHUmkqTbYRqxirFPTmEzFB83HY1oNbxzRle47Z6GoIPE&#10;GlmcwWmmmSSAuro3yDjvn0/WtG31bR5YVjaIWkztjZLw0n/Aun4CpdC4pYlbMha1nkUNlkIx8uOC&#10;Kp65pl5NLFcWTuSo/eRKM8Y6+1S3fiiWHVrfRgoiaUmMsygeWvrn0+tdFa6rbyObHSRb3E1uNs07&#10;bRHHnoGK/eP0q6eHUd2T9Y5Xaxw7WFxcEtNE0bhdwbPBFWoba6ezEFxGXcdCF4zXSXTJNfzWdukF&#10;0scQdmjbAOTyfoKb9quGnWBrxo5JCFBB2qqjtz94Vu6UWP6yk9jh761kmXyI7SXceBhe/wDKoNMe&#10;4s18po3BX5SCK9Lu72OzCRXEkIUuFSUygRA9yF9frUDalp0N+t1cTRXKSEQt8oO304wTSeHg9BvF&#10;RfQ5ywvIXkEDvtZx91uorjdbkC3VzC9u7SRsflUcketenm48Ozl4W0WWZ2lKo9urb892BPRf0rMu&#10;fDljfeIgbO8ffsxPiPcoXHRj69OlVSoxhK9y/rEHFo+e9et9Paaeea3CswPDc5HpXlt+scd++0FU&#10;35HHQV9c+K/hhFqtqy2k1tBdP/q4SSSffJ7VwNv+z7Oxla+1qzjkAZlB+cNjsD1zXpxnHl1ZM1Gc&#10;dzy7wlFZSrI88zxfIQqoOSfetPw7MqX7KWKyR8gNXoV18K7awtopIW858YUwtukUjruUdB9a5i+8&#10;IrYXEjXM0yvgkDbg1xVaKknqZexfLpqdz4a1y1nhZGlXcBzzzWRrusq29UG8g4A7CuUjgulhX7Or&#10;jJwefmxW1pfh+Z1jmcs8b8v6p9frXm+y5XuXByUbGF4hlU2vnAHzSMjHOfauK1OG+1wxWVvAzMrd&#10;D1zXsj+F4dUu1hWXyyB90rwuKv6d4X07RdYjuHUSO8ZT0Ukc/nXZTnGIp8zPCY9EbTp1FxAXGcSf&#10;XuK7O3tdPitYJbPa211Kgn5l9q7XX/BovNMa7RlxI27ZjoM1zd14Pms7iFbfa235vLDcZFbSqRl1&#10;MalFtXRe8STWMskN5ayhJERS6+rAcjFc9q+sLeW0yiOSBwhYP2yKg8a2FxBdbueBvTH8qwYrrUdU&#10;tzHb24YINpCrye1EKfUIx5dyjp2rTPdqu8gseTnOa9V8M38zW0bXEfKcqV5BGa81023tbCUmaBzN&#10;3Vui/St7TvE00d2sZZUgA9OgqqsL7EunZ3Z7FDdNLCs2xdg9BwKq6pcrbRfaYgoJHCk9a5rSPFem&#10;tbNFHcDBIO3nafcUzUZpJ9RitmljIkOECt0Fc0abbKg0kWf7ekktZp5f3MkOWXacg/Wq3h/UYrhp&#10;L+eXEpOGQ88dqwvEyKLkrb3kZAJVlRuDVnwHqFnp+pGO7jEnmHhF7juKqpTUYjlCx6DaJbKgmhcl&#10;zz96tzSLuI6iitC3mY654+tZ0kNsIBLZRCMN8xjY5xUlo0rSLLuUbeOnNcLkrGtOg73Opu9l0jRB&#10;Gyx4I9ay44Ha5YNkEdT0q3YXGJFZnXjrzWh5EdxL5qNhunqKVOrZ2Oy6SOHltXt9QufLbyVdvlIH&#10;BPvWnp81xDbwxytmXfhiB1q/II47t7W7jRW3ZG7ofpUE3lw3ccgyVJ4B9a1mlLVCdi5cM6r5kjMe&#10;OnpWPeTFzvxjHTHetuSSOYHGAewNc5qsL2sYLF8MSAoPalTQ1qibTbyMsw8wr65OKikklWSaH7QC&#10;rklNg6j3rNtoZQ/zMVTvx2pNZk8mGH7Mpds/eHb2NbWEr2NvTri6VRHKu+Idc1LLdRMjxlGj5781&#10;i2N9dW0MaXCtk9S3AFaHnQ8M0bMp6kUkxJjPLUncoO0fe71leJzts1GMt95AemcVryQGGUTRE7SB&#10;kVh6+sl3esFUssaDOPWtaa1E7o8o8Saazh7qZzt55I5J9K4e7XDdMemO9d/46nmnlKqWEMXy46ZN&#10;cLcr6jOK67ksiHTI/Opok3Akk0xT+62gVchXKjgGkRoQiDC7tuKaPlPzdD2rQeNmj+bA+lQNbgqe&#10;hNXFGbZTlUOQQat2qjI6nik8kBfeprNWQOzcjsM0yLltY0fjA4rQ8P2Ky6jFuwEDZYn0FVbZCznp&#10;Xa+BvC9/4ivLjS9KjWW9e2kkjUnG7aMnHvWbVyo9jQl8U6aqJpNvJ5Vsp5IPLH3p9vNJNJ5lvMRG&#10;OdwauHvPDt/pxktbyFkuo2O4YwVNdJ4QsZ7zT3khk+cHDJnoRXPUhysrllF2Z31i8MtrG87y7ioO&#10;4Ng5q5pc0V8LuCUO3ljCM3c1z3hySWWPybuaMSxkrgHAIrftW+xGWaRMxkDGPX1rHRGm5Sv7XyiG&#10;UEc1Su42liEmMso5xW9KwkhDgllY81m/Nb3TI68H72R1HrXRGpdESXUwpFC/dzTEHHueta+q28aX&#10;O1SCjjcCPSs0Iyv0raMrrQhxsMfjsaY0e6UnnAOKnlUgZwetPiTEJejmFYZJj+EVC2cjOaeTwO9M&#10;c5frnHFbKWhnZFOdP3iY7DBrJvky7cc8gYrcZCWzVK5hDMfc1MpaFo5K7g3SYHQVCsXzj5RXSTWf&#10;BbH6VSe3+bPFY7mhT4RBkfeHBrm9YgZbrd1HriuweL9zzjHbNc3q6ksQKtIEzlrhdzsD0zxTAqhf&#10;erd2uH44qsevFI0RNuIQc8d6ejqwHzH8arlsDmlhJHIUEHvSGaFkw8wKwzXpXhM5sxnHr9a8wtNg&#10;nBPX09K9O8H4aEcj3pwdmZ1V7pY12SKKNJJC2yP52Hr7V5zeapcXN0ZZEYIDhFI+6K7PxjI0l6tv&#10;91EUMQR1zWNHYqV7AegHFE5K7M4RuVbO6V0U8+/FaUEqsRjcc/7NJb26RsAenqBWrZopI21jzRuU&#10;0MtlJwdpx9K0Eh2DLHFS5EY3DG7tTJDuhcSkgEcE8USSYJmLfa9bwkxRAsQcEjvWbL4jufOTyYcI&#10;Rzv61Fe26+a6x9AahgtVaTDAmkqaKOk06/u5sPwueeBWs17JIAm5gM9u1YVqrRID0YitnSrWS4K5&#10;YjvkGtY0US2bmgRSBvtUkrbVyFBAxn1rbN87xucncTt4HasqaWOKP7PEeFXBx2/+vU9i/ljz3IJ6&#10;KvvV8lloZudzokmjtFjsdxNxMw8wAZA9q9A+GfhNdQuv7V1e3H2GOQJAjDIlPqa5r4ReE7jxBrv2&#10;u73GFD5kjkdvQV9HWdrDa2yW8MapEgwqjoK0jTS3NU+VX6ngH7SqjS2t18kC12/6PGowqeuK8Zs9&#10;eu5JI4YXTZD8ygHrmvoT9pvSbvVNNtVgZSArYXbk59q+VdR8O6rozCTzNqOCQV4rmlSu2VrZM7jQ&#10;tcNvdSQTFomBBKsSMg/zrsEvVkiLwbuFHA/UV5/4I0a61aFbiZfNRTtJcZGK9HHhGIQpNaXUkTj+&#10;HJ2t7GuSpSktTWCbMRUnF35ylNjdVY8ipLiPfE/mAYTv6VW8T6frNnHuSyldCCfMUblH5VkaBf6o&#10;lm1vf2k2HJDSImePpUxi9xve1jbsrQMpn85mLj5V6ipdNup1kZLVmVl+Uhhx+VL4bjdd8JQoqcjc&#10;uOK3BpDT4kt1Xc3JZT1q3ScgWiKD36xyDcoZgcH0qVVtZJS25YFYcDHGawNbh1S01DAtJFKsFB25&#10;D1clluQifabKa2YdVdcc+x6GsJUXEE2R39htumw5J6gqODTdNkkXz4VkGMcKw4zWpp88d3+6kZUc&#10;DikNn5E7N8rITjI61D0KS6oWxlJUkhQV6jtRYyRpqMnmRLt+8gzwxq0NNj8ppYfvsOV3ZyazIi+0&#10;LJHs+YBlznHNQrDuUvGcvmeHdSVn8tynQ/db0+hr5k1F2W5YOuGB+tfR3jqRLjw/cxFmjkVcq47A&#10;fzr5rviwu5A5BO4kn1rvwUdzhr6zSFSZFORT7e9m84Ddxng+lVpSh9PwrT0XTXu5FEKs0hOAo6Gv&#10;RdkhRV2W/OuXgbzIZWX+8Of/AK9anhbQ9av7hTG8kULH+9ziu98L+H3t7aN7q1Qy4wQpBx7Hsa7z&#10;T7XTxCAtlHCVGDsXFcc8TFOyR1woR3kcZbeGtYs4WFjqDgFeD3H1quvgC6uf9Im2NM3zebnBz68V&#10;2VsbhtQKscxAnCjg4rctvLVQV4Xn5fQ1i8Q4lqEL3seM3fhLxNpmrJNZ3DfNj5i2Qa3dNsfFEsRW&#10;SWNinTepya9MSG3llG2QMwPKmrH2fypRtGSD3qHiFLoONOKPLZr7xFYyAvbRzR45G7BBqrp/it4p&#10;jFNazR8/xA8161PptrMxJjQFuuR1rndf0C1jIm8gE564z+dNOMt0Dg1szMe8GpafJaz2+Y5Vxnrx&#10;Xnt9oOqJp91afYnkWNiIpAOSvb8q9ZtLdooRiDaFweRjitOyv7aONopbclWHKlOtEWoO9gnRUt2c&#10;J8M7a4s9PV/3gBXbIrdvaumu4bK6jKrMY2PHH+FWRPbr5gtVjiz95VFYOqI6gyQZU+orlnVlz3RM&#10;4WikiNpl0+V4nl3joGH9arC+YyM0UYc9q5m+1FobwtJuJLDOO1atresVM9qHcbOXAr1qM3KOpypl&#10;1b243ssuAueh7Vl65rEdrjZy/fHTFcvrGs6r5sjxiRYyTyBxn0rFsvtuo34E8nlg92yBSdK7uzPm&#10;b2PTvDt9bXHlzx5Min7p4avUtIuFu7dSsWMdSBXmPhS102CNf3TGTHyufX616Vo9ykaDoMjBrlqy&#10;V7HZC6RrqqsnDEMD2qxBu3AmaQH1BqgLiGMCQ7grHBY8gH0q3BIvDEgq3Q1i7WK3NN4be/iMdwoc&#10;qPlbuKx7nR/ss2+KTPcZHNaMB2t97FPldJCU35YDpnms0waKdluwVZwM+pqe4jhm/dzxxyj+9iqd&#10;0rqcLj0NQSNNCwznb9ciqTfQGrog1XQbNwPLiUv/AA8dKwP7JvLdn32rq4bHHHFdPBdpIfmYqw75&#10;61pXNwrRxzN8+BgkV0qcuWxlyq9zmfJa3tQzrlQMk4qOxtiWkusbEBGD3NdANYsXUwyoN3owqVRB&#10;cxho0GB90joaa0WqK0b0MiW8KqrRqePX+tWbfUUk2mTCdqp60ssaEJAyOCeMYFY8dwjfK7AN6elZ&#10;atBazOwe8VUDMQB71GL/AJDK3ynqB61kxMy2mGB2HueeTU9vbAwZzg56e1ZOCsapMs39rBqiFjt3&#10;hcHPcV4T8TfB11NrCW8SjEjfK1e92FusfzRyEsetZPiDw7PqLGSOUBuwNFKr7ORFanzpHz7YeALt&#10;A0sN4vyfeGOWI7VT1vRQqSb9+/PKHjivU/Efh29tcGEyJIDk7Tg1x+s6feBHWWJ2bPLHrXfGvzam&#10;Li7Wsc3o0MdtEsax/N1yO9Q+JyzRYjJJB7Vo29u6BtzBWUevWq15Z3DoZ9pCE55rSKvK5nKN1qUP&#10;B2ta5pE+2zRSW7GvQINW16+SO5vJgNvO1B0Nct4chgN2C+OPevRLOTT1sxGkiE7e5Ga6WolJLl1Z&#10;zOt3Ud5AI7piCSMqDWdq+mWepWiCzUeeuOO496s+LLdEjaWEE+hHeuZ0G9ure9WZWkcKDleuKOUy&#10;pyu2mje0XTbmzCGQNGQfzHtWprkUNzYkozNJkZ9ves+TU7i6A2y8+neobee6HmgtvJBwAO9N2SuU&#10;25aGjaMLCWK4tWRZMDPHHuK76w1q3uNPRriRUkAwD0ArgdJsLyOcTXtniNl/j/Q1tX90GiRYYo4h&#10;EuAPX3rCU91c0d0tTTkiFxLu3B4t3Tdx1re05o7YK9uAGAwQec1zukzRNabSoR+pAHBq1a3IEpU5&#10;wemK86beqOinaOx2ljqsNw5jljwynnirFwtrNHsYH29q5/TruNZFRsAk8E1sKVf+LH0rnlCzNX7y&#10;Iij2hBRjycYNUtUaW6tmiKjkY5FajJIsZ43DHFYes3UkHA5OOK0jqYzdlqcjc2p065yzAKx5IFdG&#10;LNUsEubdjvcfeHeordxeL+9SMOfxzWhDbFLfygcKe1aykZX0sU9MnmifMw3sD0AxW5FDb3Q3KVib&#10;HKMMk/SsmK3aCZxww7HPNJNcTRyh4zgjoTST6B0NW3it7aY7ArEnqoxirqzA/wAXFVLUQ3luJM/v&#10;B97AxUu14l6Z9M1nNWZrGWhOUWVSpG6uR8TZ02UyQsc9cHpXX2+SBgrtPUE4om0y1um3TBT65FOL&#10;5HcyqR5tmcz4Z1G+uVDNHhR61r3xnkUuseW+lX4rC3tziBQR6U95VWTy9vJ6nFTVld6GjldWOchS&#10;Rnwy7cVeWNf4hg+1Xb2LK+YoBPoOtVPPTZtcbfes0nYlOxOkatGQrDp0PNZhsmV2BYMuauQMu04J&#10;qK4aSMnjjHUihSYpq58+/aUTxQTMzwpn7w4z2x+NdpHZ6BYWzzlnuI5AGeFzkA+xqTXfCNrcXHmq&#10;MuWyw9RVmLQ4PKaNhuiI+UZ716fKpWcWQ4cs79DgINXhtdYuJrezKI5ITHUD0qUaqY9McyyZXd0J&#10;55rrrmwijiEboCo6EqM4pbPw9pV5+7aMMG9gSO2a3cYvclx969zlNIvb1ZoZoImaBWzuAzzVPW/E&#10;Ju9clmgDI5UKyuf4vau5k0OTRkZYQzQrkkEdvpXn/iGzWe8a7t7eSOVGPmErgEURppu4/ZuKZq+D&#10;pobeeZb+IyLJyCe1d7FcWMyILW3EjJ1AGMV5bpt9Ex27WXHUZroLHW7iBA1vHhl79iPSuevTd7mM&#10;JcrPQZ7y5jZVlg8nbjHY+1dR4f1CCeyZbq33SA4Dx/eWuVtrsa/pSTKQZYx+9iz86kdx6irWi6gt&#10;vmNo975+VRwWrklqdLle0kddYPPBOX3GWFgWCdGB7fQ+1Ymr30KyO17NKsI5wnUn0rXguFRDcxzy&#10;EyDmN1GcVkXEPmrJPP5RVW+VigZSPTNRFdzVPmTsNi1STT/LuLiaeFNoxtGSY/UHoT9a57xxd2Sy&#10;Q6rp8kySM3JY7S/o2BSeIP7TuJRZ2NurLG2IVjyeD/CF71mXei6lFYXEc2g6i9xLg26gE7COoYdx&#10;VKhdigre6X9M8UDV5BDcyiCR0xvOche44rrpb62XRA0TySSwx7sHj5l9PwrhfB/gfXtSaTUbySPS&#10;LOHl5LpSrEnqFXvXqeheDdDt7S3mOparcMC3mNIqpEAR/ePH4dayqYF82go4hQdmzM1nW/7QGnzW&#10;cElxLPGMxIu4lsdsV2UWm6g2lW15qzwWcRQbhKdsi+23vXNeJfEPhnwnHFbaRBJBKGGJEO9ufvYx&#10;zwfSsPU7eeS8k1GTU77VjJyimORCFPsRuFaRy+KV2TPFSvaJ0+seMrHSLgWltp95OjfKkyAb8jox&#10;X096raDeeINT1KVo4ZepJYOWJH49PpWDpmrW/wDZy6gPDN0XtJ8fvDvVx6cnP4VBe+PLnU55bewt&#10;5rYyzDKbDFj/AGQRXT7Gy0RxzcpO7R1Zmlillb7DdxuMyeci5Mh9Bj3qjpPizWm86KeCbTwMqZVD&#10;eZ16EtmoLXXG+zLFc295FPu2QQwxswTA5OT3rZt9d09Ashs1BdMSqznduz96T/61OMe6Iun0OTkv&#10;lbxTFqF/Bdaxsk2WyzQyBGOOo45Yf0ruLe4vbgxXOpCewhnBCRxxCVj6EnpipbDVrLWbSXT5Jlk8&#10;tyWJV8QgjAKH1NZel+IrfT9RuNGhvLm+lUYt7c2wUBQOu/8ApV2THN3fMkbEktxFIbG3t7OFo4gW&#10;utjEsD6jpurJb+3pLgIttpvyOTGqtmeVe+OMAfWoZ76cqv2hvsotV3cTFiRn+7/CRz61X1bUYr6H&#10;7auqiCCLbsitoiZZGPp6j1B4pcyQ7XZlePofEEiNLpdiltPagSS3HmYg+g5yxHfFUPCPiD7dPFDd&#10;TWck2OYZonM0ZHVkOMGusvLiae1ka30lLZIIt8ks8pYuSPuqvY1F4WvNOvLUXxj0+ylgO1UZfmJ9&#10;WPUiquuXVFVHFxV9yO41iwbSb3S7bWIlllOw3Dp5TDP8O5hz+Fay3nhvRdIEKa0ZruWEFzCF8p2A&#10;6/L0P8657xbeXEmgPKsOnTwRnaCkZCEM3IXuQOe9Ylh400WALo1vp0OsKxbEEzGJQCOcP1zSUXYE&#10;tU+h12m+KfD2paOLG2v2tNQ8wxsNhCufXI7e1Og1jUbe3fTikFyQMl5ifMI7EY42/SvOm8RKI2Fj&#10;oUduIZws0RbeoPZtw5J61rprd5qF0RZtbQF4922QlDJg9OecY7VLTWljNp6m/LdrKHguFmSV0IZY&#10;yFR27AFuhra0rVbzSrZ4U0Nba4uECy3AYTMAejEnp9RWTZ+FtLuHEu+5c3MKN9mvOgm68A9R6dqt&#10;3el6xc3csVxeyo8cQEgiVcL/AHSQeAMdqXK0OKuJZap4i0qD+19WvvscDb40ZcGTPQZ9VPFamh+I&#10;Vkimj02+jj1CZxJL5mFRNvBbJ7Yrm9Qh8QQzNLaSG8XTtrSySlDGFddo3p6fSuV8f32tXmkLHFDa&#10;y3BZVkZPlCD0C9abvoWqTkzvtU8dae8zxtdHV7nJ+aNfJMe3+6f85qje+LdNaOS3Wzurm7ibc7sR&#10;tG7+DivF/FGmajZabFeWEeq7NoM8rZYIfc+ldkunWelafYskzhr6BJ5JkcuD68/w/jUzva9xSp2d&#10;j2rw5q0dros2qXlv9hLBVEax7cNjjGevHeqk+nWniiWW81C3+yOfliVhyPQ/SuPsZ7qayVopo38s&#10;B1ad+R7jPU+1aVrf6ibPz7aRSyMSY0POB1ZmP6Cop1pLciLlBe6zlvEmhaloF7JHcW6vDncrxsGy&#10;Pp2NWbBjNEscfyR4ywHGK62DXbq4txaatbEwSAfMYssSTwGqlrfh+zhka4juZIC77digbenUAdqV&#10;VKpqjsp4hS1e5xcl9Npl8ZUmGQevqPSr0+qpqcafvBgNuPPfFaeoeEUkH2WzZr+5CmRpEcKu31Oe&#10;mPevPb6x1rTbwbbdvKyd7KpIH1NRGi97hP3tYHY2t0kcciGTdHnKjPQ1WuNQiW7ScYb5cHd2FcjJ&#10;qMjQGF1dc/xA9ado94m1ppFyQdowc7vTiuiFNvcxSa3GeInN7qIkb5lOdmOQBVXS7O6jvUhsn8ou&#10;wywGf0ratba4tGMzIGVzksw+7Us97FauklmglmJ424JJ9K31tZDnM4zx1ZSaa8pmmQTBtrJjAFUt&#10;N8M3l1bxzGQzGQbsRrgAV0ni+x1DVITcxwMm77yFckmtDwdoOs6f4XbV5pVsmtuRubnHbINdCTst&#10;Am+ZqxQ03Qo7c7rmBXMS/KuOSazrWG+lXUb3VJYIGVsQBsrx6iu38JWM1y8t3d3i3SStkZXG3isj&#10;4jeD9R1q6iktpmECjaI1GBn196FOF7McYc0dDzuW+Bd4oZDLMD8uP510fgYXa3Mc91ZF13cyEc4r&#10;DtvDmp+HfFdt9qtFkQqWCk43A8V7j4W0u0ksCzps3cY7r+FcmKqJaGcbufKzOstatZtUS3t5HwG5&#10;U9xXXlokgeUxmPbycdMVxml6LLY6rPuRA0Uh2SY4kFbNvqyWqrBdPIPMJ3bv88V5s7XOiF4yd9jR&#10;NzaSSLLLvVsfKenH0rQ0rWrS1uDG00hjlbb0zisMWtvLM+bqOfeNyBewrC022l0/X3Z5sxZAAzkD&#10;npSjBMqpJ8t0dx4uIWSCeW6RIiPkfpn8aqz3Ed1HHJZzq7ooDKfu/UEdaseJJUk0vmHcAv3ev4Vh&#10;afefZojHBCzDGDjnFbQqxULWDezNyzmkZQ0hw4HOaTWnkktWVY0b5QyMarWFy0ds+Zf9aOCR0+lX&#10;LeP9wxlLKDwMd6XPZnRDQ41dVmjlZ2jZuxUnFVJbuWVgyu0OT0zj862PE2nmOEz2y8fxbeTivNNT&#10;ur9ZHvIFeQF9gTHf0xXRBqQqiaWh6P5x+Rbhi79ckZrXtLyNYMeX5oAxgHBrk9La8khgFzbtFMVG&#10;5T61rxq6MQ2U59aGiItvU32uIZrcOpkjYkLsYZwfwrNv5GtbO63Y8xwefrVjRhHJFJHIHU5+U54P&#10;+FU9ZV5FKt16L71VPcroeX69ayfZWdzlV5Oe5+tcBdnMrAc16f4rUm1kt40OVBBPoa8yuY9twwHr&#10;XZfQhkMSEsOwq0syR9SPl/WoFRt23JXHrVq0jQTYYBx6+vvSIZZgkkmHzKFzz+FSzIMjgYx1FSW0&#10;e+TBXHFWGj3Pnb2rWNzGSKZh+UZpI4TgjkKD1q+I+Pc9KsW8A+bK844pyJItPg/0hhj5WPH1r6h/&#10;ZZ8HCGKXxTeqfMCmG0Gf4T95v6CvA/C+l/bL1VCjjkk9h3r1rwn8adB8OWr6WZGzDiIDGNxx1+gr&#10;mlzJj5uxw3x715V8b6hZzxr9qimaN2B4bHQ47cY/GvJ9N1m+hvJGtpHjySflblaX4s+KpPEXjm/1&#10;aNlYPJ8rKeuK5zTNWkt5m3Kp3Hvxj8a3cL6tGlWpdnqHhLVGm1b/AEy4kk3/ADFsAc16Ff3yw6YX&#10;DDylHJzgivCND1Gb7cAI+QOdtdlpHi0RXSQ3KLMiNho3HDD0NcVanaWiFCdrnoNnr1u1vGVO5scr&#10;3PvSvqcF3MEX5Xxn6/jXEvqln9v8+E/KrBhg4/Ct+z1q3uF+0Wjb426gDkH+lYtWdyuboa15J5kS&#10;IP4KpMuSKsWlwk+fkK8dccUx02uR6GumnITXUYU3DHNNmIFv5YHfkmrUcf7pW5HNVmjLORzyeppp&#10;6g1oVAcetMOd/XmpmHPYUsaZJOOa2T0M7WYxl+Qdie1VzFukUYySa0I4dyszdhxioYl2z7vyqGyr&#10;FbUbVYtq4wdvJ/pWPJHufAHfmuhvF3Ak9c1QW1Z3O1e/H0pIZjXMIVAF4B65rmdcjXBK/eGfyrst&#10;Xt2hAz3HOO1chrCjbww3e/8AnrWy2Etzl7vbtB9ap59qvXceWLMeM1TJXPBzWbNkR7d6nJwR0pFH&#10;ljdnJqSVl9QM96rS57GkUXLNmeZPTPWvUvAu7yDnHqK8v05WyB6nivV/A8TfYDjr09/pQtyKi90q&#10;X0T3mpzP5e7LkA+wqeXS5MqADx1Nb76bJb3EfmK6xvzkDrWrPo0l1ZtcWsvlzxjPlt/EPb3o9m5E&#10;rRHJ6V4ckv5GTLJ6HGfxNWbvwne2hVmw8TNtDKe/0rQ8JLqUOpLIzSvG7FXUjoR2rtfFbLa6HcrD&#10;Btl4MbAc4NCw7TKVVcrujzuTSLmGVWuGDRqwB2cnH0pfGFlCmmK1oJCD97J5rrNAsry+SF22YVhv&#10;3KelQeJ9MaWOaJVJ2kt7HFOVJJaEqR5HAG3bHGCasRR4lBxirF5a+TcjBIKt+dC8vjv60o6ik7Mt&#10;W6jeuRnBro7ZWgtP7rScLt7Csi2jDlRkAqevvW9Jvfylxn5R07GuuOxk2JZKwbDDI/rWzpNibq9j&#10;hCkqSCT6Clg0m5jshdT200SN90svBHqK7r4XaQJ5zNhdoIB4ycVTikNKzPZfhxo8Gl6Gnkrt8wDN&#10;dTVLSGQWiRJnCqKunpU3Bu7PPPivLBvhglmRWKkqrcj64ryXxLb6feWg+2IhMfUxrkMP5ivSfjph&#10;dNMqRgzr/q225xxXhfhu5vrkebql5AuDnygOWH16VhT1bZq20kjsvDQ0ZNOMdnamFhwdpIJ/CteN&#10;1SNVXIAPQ1xurX50+2S5tbhpI1ILqevPpV7R9YkvkSZWM0bcFk5xWVdNF05JuzOximUjjPPao7eG&#10;0jnfdbxhs5GV65qgn2mNBMqCQA8letXkcsQ8yYJA5U1ynRzMtS2dlMVdoE3DoQKjt4Ybe4K4xGf0&#10;qfAFuu1hn19qru7FsFCw9RUqbT3CWpPfwSCPdE0UkHVkcZI9waZe29veWXkzbXXHQjvUctyqxrHy&#10;OehqtLcJHN5vJGOaqc+YlaHK6p4cl0sveQMXiyck9s1zt7f3OQiynk8H+ma9Sh1K0nAjlQSRSDvy&#10;CK5XxP4RSW5S60+cJAOse3+Vc8km7g1poUNHuZuRJIOucGrOoL9oUyKoYn7wU9TU2maSmziUnaMc&#10;+tTC0FujmTeq4PJXisNLlbI8d8ea4rWNxpy2txJcBW/dhSHX8a8KuJS0xYZHPQ19E6hcyx+JHaa3&#10;gkByqlecj3rxXxnZ241SeW3jWP5yCB0Pv9a9bDSWxw1E/iOcAJbd1ru/hzHLJN+9LRwE7WYdRXO+&#10;G/sCzldRjMiZ4wcYr0Tw1BCxX7DCY4+xznitq0tLFUo63PRLOxtYbHda30OVONrHr9Kjhv7+3mdG&#10;miwy/jUGnaZdSyia0lh/d8yRk4yP5Vfkt4Zpz5wiLA4Kof515zUVudNmT6NfxTlkuGAY9DjkVaN0&#10;lnM0ciyMjcq20nH+FU3tdPjKNBE6SA8Hdx+Irbh1CSODa0irkYOOlZNJM0SKn+v/AH9vEyyD/loh&#10;wR6VPHLL8pkkce+aA/lsJYXxv+8B0NOkRJDn5kzySK0Vg5SxDJcbgVm3L2B5q6002wbQpLcFc4yP&#10;SqdlbtHhi4ap9SZnVGYDjqadtR7ISOSFn8meID2Pb6UxbWPzMZVlP3c9qguS0eMAnoCKjS8MM+1o&#10;zxwfWs22gW+pNdaPNGrusAdT0wc/rWDPb3jho1Rk3cGuzs7tXdR5nHoe1Wri0s5VZ+NzckqO9Zy9&#10;4uUUzy5/BJkdXldpUc56V0lr4dGkw7TgxuMlTXSRWQiwsTZHrmodQuoQTHdDfGnUgfdNEas07JmM&#10;oRjscydG8Psf3heKQksAF+VvqO1cp490ixhtTNCirgZyABwK9Jkt7W6jDxAAgfKcVi+IdGhu7Vo5&#10;rJ5YscbPvD1rrjVbtdmM4txaR474d8Ry2t0bfzQImPzKzZAOOo9K7621h0SOaO+juYepAOeKwYPA&#10;2myaixi83y2PKHOR+dbNzpNnocCxquVPRcg/ga2nCEtTNXjD3jodP1q0uHCpcsVYjKknA+lbtjdp&#10;GzQiQDPzLnoa8en8TLpV+vk2eUHQuOn17VqaR4mu7+czWqKoyMp2x3+lc0qbeqHCr0PbbFxIB8wx&#10;j1qzNIkLA/eOOmO1cv4Yu2mtldWGe4HetyWRZPlGciuZ2ub6k07rLjsD6VDqXmQwgKm8HuO1NYtH&#10;HuZStNmldrQvnIHUD0p3BvoUYrdvIaQH5wM4qW3uWjjbzsA4z16iqF/qDRwM6IUVMHce9Yk+otdp&#10;uZgg9BXRSdzGUtdB3iHUBHI8scZJH3dp9/1rX8K6tOVXz2Up/CFPJ/CuJ8R38aMEjlEZCjIp/hGN&#10;r5vtEM7BkbOCea63Jcj5jOmnzaHuMep29xbeSqblYYKkda5XVfD0Mly00e6Mseg6VBos9x5y5fDp&#10;1AGQfeuoLeZAGPPFebOrJPc6rJ6nLS28tvbGAyAEdD1Bq1p1jKF3NeFlI+XA6UawI5SACwbsRUOl&#10;3TIdkjAnofWrUm1caepeFjdQyiRJEdcg5B7VfVWaP5mwcVGLny0A3ClSfzCd2MHiolfqUmUdXsft&#10;VucN8y9Md6808XQTlGCRNuwQeOK9d8kY3K2c9q527H+nG3ZcZycMKmg/e1M6ivseS6N4TvriVriQ&#10;BY9wILc/pVjWNFkyLRQzHH8NekXLW1urcJGTnhTjJrA1Jo1xcxMm8HK45xXrRqIyla3KjitJ8O3i&#10;yiNIFVOctjqa0rnwebQCe5l3huRjIArUj17bPi5iMbZ6qOK1vElzFdaN/owZ3252gd8U3KSehPLH&#10;kbOK1rR1u9KJidlK9MdxWf4Y0lbK2lVhueRscjJxUzalfW1kFuo44PqwJx9KoXOubQi2eXbHGPWt&#10;uexkpxTujS/4Qi4uLhbiaMRxHJPHQZro9J8I2lnG9wqSSkEEMx7Vkaf4ivGtkSV3QL/Cf8a7nTL5&#10;rjTVK4Bx26is6lV2Oumo2dkYN9JCQ0QwfY9qgstBmvP3mzMfQ5qLU4j/AGg0jSrndznvWtZ6iYQo&#10;UHGMDFc02uXQmD5tZE9l4alERRsBscEcipNN8L3kcxaWaHZnuOla2m3k7xli34EVdVjIPmZhkdjX&#10;DzyudMUnqVjoIBVknTjqMVYa3+zovG454wKtQ5XDHOBU5mgcBZGANZyk2KaKSyNs+7tNcB4ya8iu&#10;y0cwVAenXNejz2qyxN5c3PfFcH4o0u9mR0jdgRnkitKW5z14trQ5GDXZwfLY8A8Hpj2rq9G1Hcqt&#10;LIWziuFk0m6tZgJ23c9cV0mkW9xHh8Erjk9QK65RViKe12dtOqGLeCOeTg1nlhIvOC31qikwUFJ3&#10;YDoQK1dOhjjcScOjDg4rJRC7YtjIqgdVYcZrctp43jAOPQ1kzIJH+ViO3SnRW3lfMspbGME8YqJR&#10;GmauEJO0AfypwXcMFse4qlBcKw2k5b+dD3LB9kasPXj+VTZg2XoY9rkb84PWnynLkMqke4qnG0wG&#10;c4B9e1WA3y/Ng0WsCYy4hkGHiBIqjrCq9mXKfNx2rWiJ28Hg1BcqGDL1zS59AZyNjdSoxTPGc81f&#10;lmZofl59qq3tpcW0zMFymRgU6KRFA680W6mis46leWKL5htG/oD3qnJGIYjuJK9enetJYd1uGVQH&#10;XPb+dZU7v5jRsc806Na7tcqpH7RCRHIuGjDAiqc2n4YNBmN1OVYnpU00gjYkcMOxqa0l+2R4XCyj&#10;orHivWjLQ527bk1xdTz2kaTKp4ALf0rB1qGKLZcLGWGQjAdgT1rYYSxxGMr93kVAkMl04WNAx64P&#10;SrjohczOY1nwTNdKuoaauFYfPtXgUumaXeaDGV1GHz0Y5UAcY+tel6Fqmg6YUg1O6l01343SD9w3&#10;txyDXVHSVEhkto1vLaQZVxhk/OuatifssqKi17254zLo2svd2l5oMnlyOrPtBI3qOq8dfpXWaLo7&#10;a1cxJFIYp9m8o0Z5YdQD2Oe1el6VYRM4kit1RUym5RgdOtWI9Jt7WU3kYZVlP7xSP4vUVxyqxloN&#10;Lm1Rzljptw0MUUlswuFyrIwwwIOM0jaTqTfarW5ghjiZcqUXAb8PWuuiTT7iz8y+1C3s2tZQ4eSY&#10;L07EdTXJ+JfijawagItHSK6fBjMgjGHx1wT0PvU06cpF+0jFFTQNIvLW7mW5vbQS7g9rE3MgA9QO&#10;3vXWah4svoLeKG2s4Zpol3O6AOxPchfb0ryZ5jfeI5LnSZmnluhunmAk8u2/2Cx43fpW9rdm82lR&#10;3NnqlrZahF8uI5/MeU9+P4QfSu6MOU4Jy5puxv8AiTVvD+r2cOp6prF3PLaIBMjrsCt/dVOhrM8P&#10;eKPDniSBfCkl/wCZLKzbH2OBDxwxA4Yj3rnddt4LmH7Ff3DyJtwttakvh+xL8U7w94g1C1VNM0XT&#10;tHivm+UTyMu5cDGM9z64qrXIk2kr7nXP4ZsIb2K+1TWvKuoSsUJSMRtJge+cdM5rRk8YR216Vlma&#10;aV8r5cj7TcHHGWrzfVbvWrPyxN4htL5/MMjA4ZVc9cgkkVjWfiWa1vpbiRje3qsQW8s/Z4I+x3dK&#10;ic5bFS11PZILw3NxLc3bWdsCc/Z0XjGOpbv+FUI7bSry/uJRb24MibklWHCdex615PdeL7f7VHcS&#10;zzvIDtUQsTHn0rttH1Ge+s4mmuoo2t0BjSKM4jB5wzHAz+dZxqyTsyOdrTudms39n2ey1nuFZ5Cp&#10;eIA72Hop+YVdEWm3Ewj1G3SFWjBZrh8yI397HUn2Ncda6hqFqt5eabqszX8yeW0s2FSJD/cHX8ay&#10;bvS/EcifaBrTyxLGWVCo+Zu5bHP41pe5pFO252WoX8MZZNL1adI4wUkJiAVwOnH8P1qDW7aT7JHf&#10;JqCWjpB8kiKGJz6Dvn3rm9NX5Lq4ub6WKY24aOKKMlXx1LE5z7YxUdpJrd5rostT+2xExj7IzoQj&#10;DHII6jjpRGTRVnfmLINvp/k3Wp28K2VyMoTOWlnPTBXqPpWzA+h7DbyedayyEBAwzgHoqgcmubmn&#10;1SykMM39ntaNJk3JQF8enPzCrUfiaeXWbfStBs9M1C7k+czthFVV7mRugx2pT3JaaZ082jz3Ewmj&#10;0mZYmUiWUzKoAA6n1NUm0y1vbtYbCeNphxIn2TbE+P4gM5J9+lV9G+z6pqsmm3V/PqFz5mXWKTba&#10;wH0HqK6FNIlgs/Mt9Ws7dm3RNdKGYrH3Geopxuw5tbGBD4XlIaS3mhktZHaOaK8nby1Y9Sq4+VfY&#10;d6h0zwzo+j295f8AiCwtbq5jYRwmEBT5Z+6DnnPqa7G1bR7FLe7mvLm4SJcKWkG2XPQhetYXijWN&#10;LvNTksXtyl1IoWEwxu2VxwWJ7/Sr5kilLm0ZRttF8J2Ex1RrGKC9bLw7rkhARznaep9zUWtaxo+t&#10;axbOtnHNekBVaOFVUNjtnvjvXEX+k+ILq5kv47qWC3h+SRrqPdKwHUKh5yR3rT8P6GutaYNSuvE9&#10;3YWSXAihW3jBdcfwsD9w+hocZb3HJcr95mlL4mtrrxP+6S8e8ii+zS3M3C26jgFR3I9RzW7qcli0&#10;Utsmq2yQzKrXMrq67z34PPP5VANF0+HTLvS7GO8tWSUzT30zGWRvRjjkZ9qyvEfhvUP7Ii1JPE1l&#10;eqMM4mRt5HbcT29hUcl9mHKm7pnRXWix2lhLIr25F3EsPmQ/vC65yOAfu+/as3xPokYsojHb3RuU&#10;ULGqqTFPjqCeg/E1ci8VzW+mJDBaadiRQCUiJDDGMIc5HNZg8VandX8Nm1lM6T4jt4YAFHvuJ/8A&#10;10m+UmFSSVyOKM26nTZzLHptztH2bfkse+fQelcRqULWWrJpFlDNbIjMrquchASQSD0B9a9R/sJ0&#10;1y1ubmGU6jtZSjA+Wq9uvWrGpaFqViJF1OGzeNuN+QztnoM9elSlcuMlqeb6bBo7NbRW1200zSAf&#10;6RIV3Z/hIHp6iuvm0W7UmNdUtLdomz5EDFy+O+T3rN13R7VrGS609YLS4RguGjyyAdx6fSoNKvob&#10;q+M0F4+77skr8lvX8qxmrPQmSt73Q6ODULJEMNzv8iI+ZPLjMhx7Z/CtfS77SNcv45LO6/0GLb5s&#10;ezbIc9PXn69a5C/j0rTr2JriVZZpmCOYiW+Xr93+dV7rWVm1eYafDFaRlhkwMAXCjqR0FZuTTKVL&#10;3OaJ3d9DbPdXs9rFOTIDgCPazDsWA4UVkeFdP1Ga2uBc2E0tks26V9m85HPPbHtVCz1aeG4S6upL&#10;kooKsgxgD1bua6CLWUmQW1/rllLDsZvJQMgjJ+6uep+lbKoupPvJanG+P/DtjcWFxqlmogjUAiNu&#10;G574Hr6dq8hS/NhNIi42nBUH1r6RS3GoXY06xhsXhdCsjsjEnAz8uehry/xT8Ob6O8a5aLzVcZUx&#10;87MnuB0rtpVVKOp1RtUjZvUwND1W+1K3LvGdq/w4/ImtPQb4Wd9JLcRL5ZXG3AB3dqoQ2sltILW3&#10;uMkDuv61ppp88ziO6jwowzspwah1UmYezt7rKOuaxLI6lpliAYYwMd6peIfEcc1v9jtZZJo9uJuP&#10;lz/WtXVdF02/ma2h1B4XI4Yx8A9hXJa1pOoaTpk8BQSx/wDPQp8w5rojJT6mnJrdHV+Bdc06301Y&#10;ZrjdIWOFXqv4VpeM9els9NSe2LeX94P614/osWoWUUl8pdsHJJGe/pWnq/iW41CyjtFAQM3Rxlc/&#10;0rGVJqepNN8qdzXu9WTWb2zumkJeNcMSe3avQvDWuKlsI8qZB0znBrxiwSSO6U3EKFcY4GATXomm&#10;t5lmHto2BiXOwHqMdq5cVBLQiF3O521r4itDqKwXKq2/gZ7U7xfbWL2cdw42luFI7iuI0a1bU783&#10;UauEQ5IZehFdxrrRT6SisoztDoAcCuP2XVG8W23cb4ZsiXEgYsFXCkjGRVfULOSTVSpLxoDuLKM5&#10;5rZ8PajazWkUSIsLoMFe9blwtqxCtg7gNxHFTdp6ihBONjBkke6smjtzvIAB3ZFN03S5RcMQ22RF&#10;J+7kMPStBttndKtv/F/F7VJJcrE6sx69fatKaSNYxSVgntYXsftMcQTb/rF9PU1VSSWNDGSHj6qa&#10;39NuI3R1Kq0Z7muf1O28u7MkatgNwO2KqUb6kTlZXEukEls/lOQ2O1YMNndi0uY7mz3KW3CRQC1d&#10;VcG3lQyW8ixvgZjcYyfQUQF1/wBbGox1yacVyi9tpc5WK624lRZGkB5G3O73+tW0DXitN5Dx4GSr&#10;Daa0bizt1uDcRDMZOfmHQ1o2V1aG0aOXazD7pB7e9bXRHtrPQwIrtYvvK0YIxg96S9nVjsWPPG7f&#10;6U3WYnnl3RFSnqO1Vo8NEVBYNtwCw6+9axiaKZy3iVY1tbhkQA7SN/f/APWa8hv5pI7o4yG3ZBx3&#10;Fer+M5BbWot0Y5ClnJryXUg3mk4711Je6VfQ19QhVrwzbQVlVZBjpyMmi3gV3BXqKlhj87w1Z3LN&#10;9x2gIx0I5H6Gp9LjG3f61NPXQmbsrkg2xr83Tv8ASrUQVoAyr16H1pGgLMOPl/nVxIdsYA4Hv611&#10;JHO2QW8SjtlqtW8WJOnfrip7ODdIGboKsOgVwo5AOTQ0TzGz4bVlnLKQBgg59K5vx14fjkj/ALQs&#10;Y41eNjuUdWFdRp6eVY3Eyqd23H41V8qRoNs2599YOagzSm9DxLUIW8x28vYR17c1nbG4J6V7Vqvh&#10;SykKzOkkseRuCL82K4HxfocNhcutqyumcqVyM/ga3jJSQ3DS5h22ovag7M5x17ipY9RDzGQSZfrk&#10;9TWbJG2OQQaoyrsbJ6jpQ6aepGp19nqDySSSSuRMucbfukfSum8J3FxFaySfMFduOTjPvXn2isr3&#10;MSzMQjHDH617n4d0zTjoUUUqLNsUYYtg/j71xV2oKw4JyZd8PpcJEy3ki7uqBTnitcQMx3EYArNs&#10;ZWaXbbqny4HtirqXwWcrJnA645rnjKxppYt/IsDA5ycYPpVVFGDzk4q3IqkfKS2RVfbtBGDnP6Vr&#10;FobKckf70enelC7QetW/J4A70vks5JwOOKu+hPKyxJEsWkrj7/c+uazIo2kmVeeTya19262aNm+d&#10;R8opukoqzlmjDYycVCdkymihdQckAc+nrT9OtS1uzKOuDz6Vs38Mc6IyrtO08Ad6mt7PFgjQ8kL8&#10;655U/SpU7IbR594qXawywAI6etcJqI3Enr1r0TxpGzYUxhTz0rz7VRtT1/pXVF6XIehz9+0YVuue&#10;grMRVznrV683biPXpVN1EQCjnjv1pNmkSvMctwOKY3UYqV844pjr8uakpFzTs7y3pjFeu+EmaPRG&#10;mTG8AEehrySz++oB4wO1e2eErXd4ahYKPm568GknqKotDp/D/wBs1bRZEeDJI5DEA59q09RuBp+l&#10;WS3trsuI1CSkdWI/+tWFp8N/JC6qWhCDqOOPrWquojUtLW2u7d5Sh2rOFzuH+NNVUtGJxbRs6DFp&#10;81obmzxIH+b1571p6hPo9xYrDPgBxtO/jP8Ak1y2hLNprsYNyx4LYXua5/U/ECprYFypEhzhX+4f&#10;Q1DrT2RNmlqen2cel2cYitw64GcnnNV/EsVnJpcxWMeaImIIrk7XxLZXemiWJ5oblG2yDbnn29RX&#10;QS3aXmjOY2G9kOS3WsPejqy003Y8L1lG+0vnpmoI0G5WWtPxKgW8k28cnv2rOhBOB0z7V1UzOdjS&#10;tk5AHQkZFdr4K0+41LxPZw26q7rIGKsOCB1rjdOy9yseTj1Fe7/AvQY5ZP7dRYp1B2sgf54j7j3r&#10;sjojJLW5a+LV3Yk2mlwrDA8A/fx52lSen4Vf+GNiLES7riKTzADiPn865n4324j8Ymd4yVnjDEZz&#10;gCup+El5EbMIkOw9CAOo7USuJN3PU9CH+ihju3H73PAPtWkelU9Ki8qA853Hd16e1XDUjPJPjWUG&#10;1n4HK7geR+FeJf2bb20sT7Y5ot3Ir2P46XIjnihaMYkDfNmvF9TvG0+1zK0e0nCtv5x64rCk7Jm1&#10;TodFFa2l0RGxUQnHArRstAs7SUzWsyoG6oDjd+FU9GyIEmtykgKhgWQHIq08jTTeb9nkVxw2zofe&#10;sKtVyNIRUVexuWXmQRmNm3c8E+lXDPhMMgPtWRZmcSbZWLLxtJHNT3gkS4Xy9zBhXI2zW5rwssqH&#10;t7VGw8tuhqhDIySgNI2MVoiRCn3gT2FZPRjTMPXtRTzYV8sBlYFSDzVjz0uI1+VdwHbvWX4ttn+0&#10;JcIreX/Fg4waybK7eN2RJGPGactUD3NhoEST5ZSjqeFBwKvWFzM8ZgZwfQ5rHnZrhw4ZegyoPOas&#10;WqkP8xO4DilfSxK3LOpNdQXIkRCUC5ZgO9PsNWW4f7OxR37o3f8ACprV5kAKsxI4Geat3FusjCRL&#10;dIZT95yoBP41Ds9wtY8S+NmmJpsgu7d5LZLl8gpwEbvzXhmsPMtwQ03nKTkP6/WvsXx14Yk8QeGZ&#10;9NVEkc/MhZeh9a+T/F3hbWdFvntLy1MYXkN/CRXoYKaasctRNMwYvlfcOMmvQ/BN3F/Z4AJ3juDX&#10;m+SG25GRW1omoy2afu22t9OlddWHMrBCVmd/aatJDqrKGZgeMA9M109hdRM6yKAuPXvXm2lvJMhm&#10;eVSxPIHWun0aeAoYyzF88g/0riqwSWhvTv1O6iukk4P5jtVjzIHQJuLYHOOxrK0mAqC8YyMc7jUE&#10;upC3k8p22sehxkfnWMYXOi9lqdFb20JPmR3DDjlHzg/4VKLiJWES7wx6c5FZ+gT3M8xQuCh6bula&#10;TmCO7VfLCnrnHQ0Ndxpjobh0lG1yFI5APWrjTO6B85XtkVn3J3Tfu2AZj0HGR3p8l0VxGTkexqSr&#10;F5ZGkj2qQCOgI4qQxyvbjzowCOAyr1rNmlmVRLGFeMjPXJFXNMv8sAxPPY0mLdliyWFZVG5tw557&#10;1qwsik/NhT6dKoALM25eBnp71aaORMYwytjn0qW1YqxoRGNTkdawvEsr2dwk0Ko0Mh+cM2MGtKKY&#10;xrtZQT71V8RWUOraTNbzIEcj5XXqK5+ZcxnVXu6HNLqyx3DeXESpG5SGHFXtK8QRzDYybZB+teT2&#10;2qSaHqM2nXskkhRyFLc8etdNcNHcaWtxBMig5+bdyK71DZnHCelzptYvxDdJKjIS/tk5rl/EOJp4&#10;jJIM7857Y71zdnrF1HfiOW8Zk3cBxux7itjX5Lr7Ks0uni4GR9wEg/h2NaOHLYz5nONyPxrZ6fPY&#10;JcoFO1MH1Nc34NAgnZVuAh7A9x2FdJp/gLX9QtmuhfGC3k+ZIm+dh7GrUXwy1FosrdxhxggqvJrR&#10;JcrVxqM781jR8N6rNazkecpjJ5DdvpXe215HNCr5APGcHvXmcXgbxJBJw0TMuCNzY3V03h8X1vcL&#10;DewvET97uoNcM6avdG0G+qO3muo1twsjLsP8XYVz1xrhtXaLyRJGTVvUOFKg7lxlcdqoaVaQTXO6&#10;U+cQfu7eKmEE9WDvJ2Re0KzttbgmDyTGPd/qs42n/Ck1fw6lnbtlSr7chiOorprSGJFRo41THTaM&#10;YFS+IbR9S0tkjdvNUEAjvVOok9BTi7aHzr4oBa48uQhZP4Wz972rT8DXzQgRYKshwR/eGeDVDx/4&#10;a8QC5aaOOR4ozzgfrWdpMN9CkM2XJQ4dSOcV3pc8DnoNx3R7RaTfMkwyGP8AKuqjnWSxbYwJxxj1&#10;rx2w8SMiiNhKxH8Df411Ola8Jl5LLnoBxmuCph5M6lNPY2G1BRc5lG0fTvVeeYLcGSMg4HIB71Su&#10;JfMZpBITuOcZrFuxJBdrLDJli2WVhnIreFCyEp2O3tLh7iBZEX2rRt5FC4K8fSsPTFkaEKGI4yCP&#10;5VpQ+YuPlLDvxXPUTNWakMiAfM2BVa/tRJmZGDHHDDtU0cSyoQV7c8dKIYTb/dJdc8g+lY8mt0NH&#10;D+LtOaSN5llBKjhc4rgrG9uQ7Rkk7chl65r1XxMbcLI75Qnpxx+VcZF5Ym+0W0UWOQW2Z3fWu2hN&#10;WuzkUbT3M9ZLe5ZVaGQnIxjvXQalb6hd2Qg0xBartALOmcCnWcmmptmkWONgc5UdK2rK/s5SBBMp&#10;XtVVcS1oi7JqzZwOqeET9mEs0sk5/iO3HP0rH0nRJmu5V8pxCo3KdvWva4vLaMqyoVb1GQafaaVC&#10;zO1sg+YYZD0H+FRRrOT94SpqMro8H1WGaF22oQQMirXhHXNSgkMMkMnljrzkYrvta8IarcaqVh09&#10;2Q88Dt610Ok+AltTGL77PAJFGzd94H0xXS0FP+Zux51ciO5dhtYseSehNaOhRRwqGkzgAgZ55r1e&#10;H4a2kKm41G68mPqAqfqaqzReFbK1exiltZbjd97PJ9+KycFs2DrU4ddThLbVZi/lrF8gPU1pxagi&#10;oGZu2ciu00y38OfZvtKaXFfzxDLCMHIHqR6VI7aJdXUMkOlLJaBt0sQiIVaPq8Gx/WIqxyMV8JVy&#10;j8f7NKx3EPuPPTJrp7yLw1PqzRabpq2yuu5lXkJ+GeKg1Hw/ZM+2wvIy2NzK2TxWUsN/KWq8JGTb&#10;z5fHX3qS8UNA3ybuMge9aA8J6sG32qR3MQAbejADHp9acNIunXa0To3TDDBzWToyRo5xscNrVraX&#10;EZEkYQ+w5qOzjijgWJTyPzPvWtrOg6gwluI4pPKQlSzDGDXIy389o7ruAdcjmtYp2sc9zYuNPWeP&#10;cp2v396LOWa0jMMjK4B6DtWZYaq8xJKsFHrwKuCZZerd6eoamqlxvUNt59M1KgaQYxj1rMhZkBz0&#10;qVNS3Eo0Z4/iWk1oK/Rl2OJg/HWpVjl87dvz6YGfwqrHeJuA2t7EjipBqMSyBWbGazdw0RqLLtOJ&#10;EwOxFSgKybhyKoteQrGWZjimw3QxlHyvaobJ5i/C3zcnih9vrmqnnbjxj3xUMtx5TDGSagTv1JdQ&#10;tHkhLJ8xA6Vy9xE3nbGUof512UNyCmeoNNvLaGdd7IpbPWqi7PUps5G41CBrdPJmVgem09aow7ZZ&#10;lPU5yawrO8/sx3s42umhLAEGEE49SetakMwWRHjYMD8wwc5FVLAujK6ZpOs2rMt6jbp533d6t1wP&#10;1qnZRJ/aCKGIXIG4elaN7drHDJemKY20YxJIIyVQ46HFcto+sTapq5e2giFhG+W/56EfTsK9SlFu&#10;BFSXu8x22p6av2JpLZmlUKfm9+1ePa3q2vW18HnuZYbYMcCBgu4e59K9ntrTSLi4lukGoQ2zJl42&#10;bYrnHYZJI9657UPBlhPdNdWfmFZMDyVTKL/tc981rBpLUuNqkLGVH4mj1Lw5HbeKdKklTy9sN/bu&#10;HXHbccfzrtfh8JrDTI7SO4nu4VxtKZZdnsemfauQ1PwtqlvE8Nm0sEjHJ2fdk47jpiqOl6h4l0mG&#10;Cwg0+WYEnFxFkjJ/hPYf0rz6kVNNIVXDzil1PYLnxMNDme3mVoRIMxzFSAR7/wCNaVhrTXmiNeWr&#10;W19GT82WOQQeelcDHcx2emGbxP8AZpLrkpbpOHA9ASOPwrJbXvFmt3SaV4a0aKJpQQiwMcbcZ+bJ&#10;xWdLCNvmZDrWtym7eRSeKNQmEXkyW9qG/ciLeXz1IPUY96bpfw90+GVorVZrp5oRI0kg2+Se/lr1&#10;P0rN8P8AhPWNHE+raw7G83DctvONgwehx0+ntXWa54oNnp39o27j+0Srx5hl8yDdxyCeD/Su6zi1&#10;FbHK5zlNk1joOmaP4RksV1OGwjMjNcxBt0jtj7xGflyOMVm6raw6bpUVzp/hqK8hMYYyvchG2+69&#10;fxrkpNQ8PS2s+pXss3nyDgFfLd2/i65/wqFvEGja1pMgjvZtPubRQrxFh+9T+EBgPz4pSZMWl6E/&#10;iHUJ7/w4n9jaFJa3jvtkEJwxPbA7Aetea61rl7bXsMeqafEJLYbWVl3OW9eOpr0/T9J0rxFPDLLf&#10;6pYywwnbHsYk/V8j86xPFPgXTLm1I0uS6udW++4lOQR7Eda0pTjszWHLNWZwlnqt1cXTwafat5Ux&#10;DyLKqpux15znFY3jCaWK5fzZm25O6OF/lVewX1/GurX4aaxLcW91rCpYW8bZnaUEPGv970P0o8bf&#10;DuWGJL6zvZru3kYLFI8RVdp7kdce3Wr5Y82jHGCu0SrbXf2Kxs7NoVAgDRyJ998jqc9OOK6zwvrl&#10;zb20eiavpenWiRfLtW63MxPO4lj19qreHfhlpkUFnfJr9wYrdW89kjfdO2PuAngVJa+EbG6t7u+k&#10;EIsTlIhLGVmyP7rHoPrXPUpxs9TNQUrHW2Wr2UMd3Hppjt1JCyyRDzt47A7uPyqn4Mvr5J717nWE&#10;t5lP7tZMByD/AAhenPpXEeDZNMiFzaeVdbmlOzbmXdj0HSu0s9N8P6DqxvdUkl1B9iyxR3ACsmei&#10;lV7jtg1gqb2FJ7xe5dudb1eaXbbqrpuWJykQMrqeoRcY61LqWvapa6dJNeiUuhMUfnOWcAdPocVt&#10;RatYJMv9kWcltHdhQyyQ7dpz2B5565qv4gvp18uygjtmkZ2maN1BCt3PvVR5S4zi3axztus2tWbX&#10;H9nwWi71dhcFtp553YPKn2rdGlaPc200Vz5eoSyAeVZ6XmMDHTaB82M8YNZcFxqUZgSRraWC5cj5&#10;B5aoB1I9B+tUGvLrSL64ubFlkvZHGya3kaRLfHToOPxrVJ30E1JnoEV9ptvpixalol5YTQjdLbqo&#10;DzRjoxYf0qK78UWqH7LbWN3p9pMMhpgS8mRwPavK7q88S2t/NrEevLcXNymybzQRsz1znlQPXGK1&#10;7jUtVvbaCO81y3u5z+8dwysNijkA/wCFRJSvoRZpnbJJp+mB/wC0LhUdlBgiRt5A68msgeLo9E1R&#10;9SQi6+dTDEc7gT0x6DtXOaVcROVht7C7nBBLXNwmzbk8BSfvD6VN4j0/WLzwnJeReQkULF5XkAVl&#10;jHGF7msldy5WaU4c75WdPrnjvS2/4ml94ZjnE2XKNMd8p7Bm74NWZ9UtI7lZI7Wzt5JmjEqJFmGF&#10;iMjOOCa8D0O7jvrUW+rSX0dlE5Mc8Ue8AE9s8V6Vpt1G9rHf+HdFvJNMEgjd5ZSwLhepHY8ZrVwl&#10;HRsiUWnync+JPE+oWWoixstPlWGUiM3DR5kuj7A8nBrIe2b/AIRyK51C3iZnZv3SMQd2f4os4BHX&#10;OcVm6nd2+qtbzajCZbqBHSO2bO8Ef7WevsBXF6Z4gvIdeNnqsEsNgxwbOUY3E9/m7dKSWmm5o07J&#10;rod9pusvNdjT7bS2kW5jJE7YVtgHIXHy547Vr2v2G1gKyX1yhBV0F1AEYHHBQA9B0JrlrW/ih8WW&#10;UdrZxXdlJCTtkGI0x1VCvRu+a2E/suXUpZbXQkgMQG+J52m3k9Pm7VD03M3a9jctfFgtICzSXdzc&#10;y5V53fdHGD0Iz6j0qu2r21lb+WJWu7qdgF805c57r2AArlPEOtQm0t7WCzWBDkPCeY4mz909wPar&#10;9nJJcRQ3twixoq/IFhwFHTgdazcuhpZRsbOpX1xHpyw6bpTXUtwCWkzhU9SfX6Vzd/ZwzWpeKzj8&#10;9OWkiYqFJ6ZHpXQal4vWKOGxEEsMIcMs+SSTjnGOlZNvrkV1A01gs7iOUJL8gLOx9B70M2XwpWND&#10;wnutbaWa4WWS545jtVYk9gc9AKbqVjI1/Fd6WdOWWcsb0TLgk9gMdD+lOm1LybN7uGyuLVGIVmmf&#10;Muc+nbFQ2tzYXs5VNRiR1KsUjO4yEdiBWTumSm43KXiyeTT7OG4g2fbLgFQUCkgY5OPauf8ACPiH&#10;ZdiPVEuP7SaT90sUYkDpjqVPHHXmt3WtIh1LXDdXSySXMQPlxIBHnAOcgcCm2empprfatKsbhdWW&#10;M58lyJCCPunswNaOzjY2cVy2ubem6nLCPtNubnHJeR3XdGfUAdKtvq9hrDJEk12xQ+WzBtoYHq27&#10;vXIa54hS0svtl48dvezBI7j92u0v/dJ7e+KwNE8R32veJ5NP0K1SxhGWDLJhSQO2ehpRU4q5Dpv4&#10;ond3fhXTYZGkS9la6Qk5Rd0YGOMkdM1yVwZPPc/aC2Txiu60KWTTYPsN3HLO4J86bcSWP+6Ov1NU&#10;vGXhzUphFqNnpcENrG22Tym+Y59UA+XHcmtKTVTQabektzlEjknlDKyoemTXXLDBqPhcJJBGLq3B&#10;EueVZc8MDXNSQeQ8UkcyMoPOOcfUd66Wz1iy/sxpLi3mW8IKeWNojx6nHr6VUFKErmkY636nIaj4&#10;eSOORrPCEDJTGQa8q8QzTCZrVrcQzq52kjGQO4x2r3qwuI5T53AOfunpisDxBb6Hq2t/Z1s0F00e&#10;3Kjq30/hrtdeL0YK0kzxuPUrmO/iidAzEcfT1ruPCevNa6lGssfDtjkZFLa+D7y5vSscMaXEOcM4&#10;4x6GrMOlTW07LeWvlmPkkc5+lZzpxqo55QlHVHW390uj6X56RgpMxwB2rmT4lvJrOCVY5DEXkhf8&#10;OhrQ1G5GoaZZ28SSCJW2sSMfj9K6zQ9A0/8AstxGsRYYfGOT61i6ahC0iovna1OV0DWlurxYFyoX&#10;70mMEH0Nd7Z3PlLEcNOrHDOTnFcpqtpo9qyTaeqRGUHzACeCOtbHhSWKZmgdgwK5UCspU48vMgs4&#10;Stcx/iDr0kOt21pb3DwJjfvHB61b/tvbbRfbpEZQvEydCK5f4r2q3GorNZsWaMbXHUZrGOk61caI&#10;Y428tEUM/m5AIPZfWqpUFVimi5XVRnqkXiKC1g2W7rMzDcqg9veoV8QXTK7SrGMYOE5NeR6bdPos&#10;O68uPMGdoZSevpXVeE/EVhc28q3iGU5x1xgVo6HKjlqPudvd3huk2253DbuLU3QNQkfTZY7qXLrw&#10;rMa4jUvFOl20v2GHzkI+6d2Rj0zWVHqmoW5NzG7CJmyVPQ1Soc0RW0PWBfW1/p32cB0lBKuD0P0I&#10;p2nfZ7Ui3dS2Rywrz/RtW8yIzQSGN93zAHPP0rch1wXjpDFcRQXPUl+FI/xrKVGUSUmzuIrG2kyy&#10;cqQeM1lapbpFGx+VI0GWz2FUNO8QhI545ZA00QDfL0bnFXdTv0m08ySKdijIUt94+9TFu9jam5Xs&#10;zzLxezT3DLgkHJA7e1ee62NrFODivQtVje6U3CkorkjPpg9q4PXodjsBng9T3r0re6dCZpeDFe/s&#10;NQ0mPBkeL7RD6loxyAPcfyqWwhZG2NjpxVHwJetpviGwvUjMgim/eRjq8Z4cD8Ca6rW9NXTtfuof&#10;mEEchMfHVDyv6GsIO1SwNXiyCGPYhyMk1YDDy8Y57UsfzPkkEfwirAt0jhST7wcbl5/Wu9JHG7sj&#10;gVtvfNTpuZtp5yaarbf6VdsbfzHgw2TLnjGMAGom7BGNy5cymytrZFODJlm9sDrVwqfsy8ncVBOe&#10;+afq1kLq3KeVykZTeOoHrWY0OpFIpUkLQQMI5jjkD+HNcc480rnTGDii6rtGjOI96H73PSuf8Qab&#10;aX95BcSpvePqD/EPQ1sSXohczJjC84K8H8KpNLC43bgD1AzWsHYd+hyXiXw5aiyeaCIRjB4XrXl9&#10;2NkmBzivfNWtY30QyQzPulVhhgMcdQa8S1q08uVyu3GccGt6c+ZE1I6JlvwwtpqEy2bR+Vd7gYnB&#10;yH9sdq7nRr+S3SWwkdo2QncDwa8r06SSG+jkjco6tkEetdXJJe3F0kmWeZl3ZHU+9c9andmKbO60&#10;2/FtdsI93mEdQeGHpW/prrfCWSFmVxjKsMGua8LxyWsQn1hFVTjbx8/1FdJb31jYhnK7BtOCq8k+&#10;9cE7J2NorQ6CwlaO18tsF+5PU0q7mkwc0WAtb62gntWkEpB4fhse4qzA6/aGhkT5sdfemp2LSAox&#10;j3YIyT1qtdXQtoxjAPUg1osuFQqN2DhqzvEEUbQGVI2kVRkqOtNS6Gij1IIr9HbcD1HQitLS5l3Z&#10;QgbhjJrlLGR5LkebGYsDOD0NdJaEMAR29qG7GZpQTEXb20sZxjINWbeUwu5Tv696rwL5kHmZyQfl&#10;Pf6VCZGWVQylSw5GOlTHV2G4tK5y/jKTdcYOEAyeK881lWDMRgjmvQ/FkR3Ajkdh15rgNaxhlyMn&#10;pXfFLlRnrc5O74J4OaoswL7jyelXLor9oZc8+hqq6g7QAOKTLi2RsuVLHpmo89u1SOcIR1pjAYU8&#10;k1JZatPvhSMjpX0r8LrJ5PAgvPKWTaNqoRngV802HMoOMEHNfUHwb1BLfwrYxO6osylt2eNw7VjU&#10;dinsczqWr6pcaisHlSx2e7BPReK67StUjWySBmQRJwuAOlR/EnT2skTU1X9y+CQo4HvXGafbzC/M&#10;luWVH+bOflrmnK2wr8rPVo1SS32xSKp28cYryHxnBfWOvR6kqCbyWJMZ7CuxtL54bz5tzBFBYBs7&#10;hS6+ljf6cb2JXfA+dH4ZPYitqUmtynFTRzdxeW96sd7HKqKSGHP3a6exvI5LdpLebcXUKQDwCBxX&#10;l13Ol07RNEEReF2nGT61t+Fb1rUtaJwh5LdfwPpXVON4nNqmVNfjb7Q+7ue/XNZ0HRSBnHrW94nU&#10;ebvwOeTWJGoP3RgUoDkXdJz9oXBG49PevePgbarHcJdQ3Jjm5WaMdwfUd68Ks4mRkcEEqa9o+D1x&#10;GNYiZfODFfmO3IHtXX0MTrvjrawpDaz3NmjMx2JcIcY9mqH4ZrJFFhkAHRfpWv8AGVhdeGhENjlG&#10;DqfT1ri/hPql1HrUej3BMkbgsp7r+NDfuhc9408MLVA3PHBz1qw3Squlkm3H90HANT3LbYXPfBqG&#10;7RuUldnh37R+oLbxWUPl53Mcuw468CvmbxLcG9vBbwiUsxwVzyDntX0p8esTwCN3Vh5JBG3JU561&#10;4fZaVYrfRtMP3oGRJn7zVzUX+7bZvXinZHdeALCT+woIxcvHKgwyNzj6V1EemfN/x9n8R3rA0CRm&#10;gZYwDyCGrobJpN/7xdueoFcDmy2rWRZS3keIo53svQjuKpmZo5QkqunoSDWsrBVDLkfjViOWOdBv&#10;2moU09ykZKReZHu3Ekd6crNGASwOOpA7Vq+XAG+797qB0qFoI1BRevvUyaZpoYmubZ9PMZkK56Ht&#10;WTFp0RgdkYbsck1peILa6jg3qw2ZAOByKz7ORtu0rz169am+hm9yhBENxV2KsjcMTWyrKjxyrtYn&#10;jBPGDWbqVssKyTkllbn6VPpU2JUAAZe4NK4o6OzOhVWt0GUBVuhByKnidc48snPXBrG+0Nv2pwuc&#10;Y6ir0N4jP5eFik7D1+lDsU3qaSMwyMkD0rkviR4KsvFtqN121veIhVGwCCK2Z9SaFirfNx0xTLbV&#10;ba5AV1aNwemaqMpRd0ZSaeh8neP/AIda74Yu5Hlhee23HEyL8v41x9rLILhVycA81933tvpurWL2&#10;t/bxXEMi7WVh2r52+KfwbfRWn1rQWElju+eBjh4ge+T1FejRxSnpIxcLPTY83tbxAVVWKMP1rsPC&#10;MgnmLStyBjBFcEytFLskXkGuo8N6g0coj4YDGMcEfjW1SN1oaU3qet6ddQIgVl+U44HarOpWtmds&#10;iBQrdcD9a52yvC8A2hgR0yBmr6XM8tu3m3BIA67Rz+FcdrHXzXNK3itbZllWQgrjpWks0OGZUBLn&#10;JFcrY3tsHWNi24tgZHA+tbTXcCERuxibH93NQ1ccXpc2k8mVAq5RsZwx/rUN3ZrMcKY/NA9arxSZ&#10;jUq24EZzTFaNLrcrAMe2f1otoNyLcNu3k7UYAdcetZrC6juCgjIXru28V0FmxYA/L9aZeRsrAnOW&#10;6H/61ZPQphZk/ZtzNv55ra0yTcuEb7uPlbnIrIQqqquAex+vrWrpyx+aGjQqOnXNYzbaKumWbqBm&#10;cPkZz+Fc54o1RtLtS8vEbfLuUdDXVTpIYz5YyK5LxNp5lhkaRn2j7wxWVHfU56rdnY8V+IKRm8W/&#10;Mvyngn/69YDa1fQ2Zhgmcw4PUcj6eorsL/T4bzxKmmzPJ9lYcAjIBHaukbwfavpxtxBFuH3WIr2/&#10;axSSOGlS5k2eMaZf6g2qxtEkk7buEAzX0t4AlN1paR3Fn5UjDDow4Jx1ri9I8Iw6Y/m28Mayrwfl&#10;6++a7vTLnbEqKCsi4wQKyrzjK1jppQUIlrUoZY2ZLZXRV/hBrR8PNIsY8x+3U1CNYjWURSxEMw9O&#10;tXbaO3kgO3IHoOMVzNjiaphiuITkfN1yKzrqzttpVkQsOhbtWhbGLhlkIIHPvUGrWzyJ9pgXcVHz&#10;DPas0rvQck0rnFTLeNegc+WDtwB+tbunWM9uxmjMbN1PGNw9KqR3u65McsJQnoW710cHlvEhXI4x&#10;n1q37qsFNJq4W8pzznB/Sr0c6/cBxVSOJd5XOG9PWn+T843AqayauWVdbiWWzlQqDlSDgdRXjuqQ&#10;rp88oUsUJOR3Fey6rIsNq3mrlSMcV5D4m1C2XUChCsGbAJO0iurDvWxz1nqjDFpJcKZ0T5V/i6VN&#10;a3c1u/yswb+lXnQLEGWQ7G59qF0+LKyMOvIHrXo8iZK8jZ0i8Pkh5cAdeetWrqexYiR2wPpWUUTZ&#10;tDAE9gepp1r4e1O6lS4TaYVbJGeazqR03KTvsd/4ensZ4U8nO4DkEVs+YInG2Ic+2Kx9GiltvLR4&#10;QoUcA8VNrLTRyq/zNGRnI9q86pE1lsb8EsbDBWnv5Z4GB7VzenX+9fkbJ64JrZhuRNHtI2v+lccm&#10;0wSfQ5H4lpeQ2Mk8NqZotnzFRnHua+f7XxVew3skIkljiDcbjjNfV8kaMjQyr5iOCrAntXz78Vvh&#10;29pqRu9Ht38qRssFOdue/wBK68K1e0jjqwkp8wukahdXDoFXzC/VmbA+tbBt7gBZcsrZ4CtisnQL&#10;XybSK1u5Njj8wfrXV3GoafpNiJptpkXhI5lIEh9M108q5tjeSUY3Z0/gqGO/hjhuL6O1kP3RcOUJ&#10;x2561208lv4fiiN9FFKrKfLuFkCcn1zxXgd74k1K7ae2vrONjKMwR+UVEQ/2T1rW8P6mwtJ7PUtW&#10;klvUUmS0k1FFgnj7FBIOGH1q3TstDnlVlNdj0CXxtqVxra6XvjS3ZCyXbYVVPpx1H0rVs21aQRS3&#10;d7FeQQru3gq25fVPUj0PNfPvjS8WC+gm0m6WJFI4UkCNuxLDjj1FdT4V1HVjpX9p6t9snSQmLzlZ&#10;ljPupAKk1PK1G5lTi2tDpviNHqGrW0l1HctapFhTO92Yiy54Pl55/CsDSFsFnMcepIs9vHuHmOX3&#10;56lfb60X2qaTLAkEslxKIXLG2vE3hvoT2rGsNQt77VfM0mzMdtEhVlTazW/uQeWX86m/MiYRs9D0&#10;Sx1m98nFlN5O0YHlrkY7hiaRPFOoW0xxumaPhlQgn6emK5FY7eVUL6zc3EglAKxRBAzdhitO/l3x&#10;tBFpZsrmIbl8+A/OfXI4qE2i/Zvc6tNUbUrlL53j80ABiFAA+oFWZtag85o4tQsCI1+cbNn4DjIN&#10;ecRXeqLdGa68mOFRho44xtz7qOtTx3ytq0RtrmMSgZAK7VcemDzWilIbjsketXXiPT7fSop45XjY&#10;HDiVTuVfUAcNVI+LLkzpLFLZXcRAV2lJRwOxK9q4nUU1C20a51S4tbuTTlfMTxncqn0K9/wrjl8Z&#10;XovX/s+ynazOFkie3csR3wTyBTSm1chqXMe7T3un2Vq8lzpkcs0jArIkzSRnI7+tcj4p8LreYvtP&#10;i813G5405x9K4y38VXVpaP8AZnm8kHK+dndH/j+HSu68G63E/wBm+36lcwTSR7hKo3An+6O1TH+8&#10;bRUk9Tj49FukD/uXj28EMuKbHbuJcMdpBx14r1e/hstbVYpr23jnQYTYQjc93HevPtW0t7W8khkl&#10;WQoT86Z2kdsUp2Rp7ZPoDzRJCiKMtjmls7RJC0nT1A5FYV5OIzhSGYH7o71Ja38y7VU7F7nNZO/Q&#10;FK7ubUkHly7hgrzxVeeOGRtxyp+lImWUyeaSepHb8qq3MsrDYoDfTr+FZtMbLRh/d8THAGQM0kLT&#10;9FBIqp5zRj5gQTVyyk43MR9akUbXLsMhHyhjxUt3jZu596gby/vo3404SM8fZu2aVtTVbEun3K4C&#10;svfrWoG287sg9KwoUKybuQPSrHm4fBbgdhVSt0IaucvHELzVo7W/33JwVDRSfMp9DgVp6T4IaK/y&#10;mrfZOcriLe30ye9XL/w9e6Bcy3QuVkZcs8guA2AOwUVzmn+KPEU15Mb/AFiy02zzugkljDMB64Hr&#10;XpScpao1lT5FdrQ9L8SXenaH4Mmge1tTbxRkmOeQhZ39W9TXnmp3beIrGC3sYYbB3hBZbXCFh6YH&#10;JFaOsf2Sy21/ea090XX5C8IKOw9uStVryNpLee+0ZrCe4ZQss6F2kiB9gAOKIPSzHGzSjE6abx14&#10;Z0/wja6YtlNbXvEBxASEI4JJ6nNQt4q8O6bpTXUcs0szZERthuKMe5QAn9K43w3oM9pff2o/iRpJ&#10;oj/qXiDRkd9wJrt38VLGsWnafJaw3ZGWjt4kQsc9SyZP4VEocuxMHyy5Xsia3NvqGiS6gNTlW4WH&#10;71xGfnU9eoBz7Vwmt+MtGt400/7NHEsaEJLLC6x7j1O1eefWtTxbH4stx/a02pSWUKHKRHnzD6d2&#10;/lXCXWpSeINdSLxF50MKxfM9pEFYntn0zV0qS+IqrUUIassWOoWeqOljozXFzcytlzJblIwf7pPp&#10;9Oa9K8MabNHblrC+miW0Qm6a3GEHHKA9SP1rl9Ij0+30yOP7dCIoPmW2knUyyf7WB29c02T4jzQ6&#10;idL0+yhS2DHzm8tQAT2Cr2+tVOVtDzHFy16HSzeIPDkIXT9O068mlLlpmZMRyD1IPIrl/GNnf67b&#10;3l1o0ySW1siB7ZBtCZ64U9frVePXftd0LiOO2aSJWDM7kFfovSuB1bXbxfEJhSaZrVyfMW3baR75&#10;9PUVMJNvQ0i2tVsTaWLc3IuRey3t5bkhoUtw5CnjoTjGe9bU80EmsxtZRw2kzxZdZF3ScAcYHFcD&#10;oxez8SSXStftDKpBW2AJPPG4+lela1N4dulsZ7LSbsFypnMQdWJ9eQAo9aupqyLe+10Nq28QtPYC&#10;31jUJZ3ZCE8oANn3/ujHcVhaV4vSC5g0qERQRQv/AMfu7DNzkqCepx0zxWJ46trGxLB1EaEhsQEl&#10;ifdj1FSaJHbXOkJBf6dfWRUFrXzvuMPqBk5/lUqkuUJQUYpHf61qmmXc5ZdR1fU5ZF229tcYG1ux&#10;2g4zVXwlq19c+Jjp/iCExhQ7LBO2VUKOCcfdPvXIeKY9MGlR/YL6GCbaBPB0CN7c5ameEvEmm2kx&#10;tY4btjKp80IpZmPcknnFQ01G4p3UUei31xdRtHKMrp4JYujAD8B/Wse98ZQ75Fjs1vQvyrEUJ4Pd&#10;8cfSqusNeafYvfR3FhNGq5+wYLsFb++f8K85tPEl5Bfvfwq1puz5jh+D6DHp7U4Qc43NvZ+7zI9K&#10;vNUkv2t7Hw3pDNcBFW42xMqIT/tDGAOvvWno1qNNl/0y6sb+e2DGVnH7tSORtB549TXjZ8YahNDI&#10;3nW9m+cGO3DBpf8AaPOBXT6Ppl7a6MniW9vraZb0YSBXJ2+pf368U6kWomLbbSZ3the6VqSyara3&#10;j2f70xM0rM53f7Ix0PbHStPRvFsGnSCwtbOO7ubhyY4njy5YdSzHI59K4rXfGkek2sVpeSxfZI2X&#10;ckMCoduM/KAP/wBdT6ba6L4vso7vS5GgMtwVRZnbe/oQB0ArmUG9WErKVpHZPezay8kI8NxyyKAz&#10;vMNpgHoo4Fc5p0z2Woyxro96tvcShY547oRuG7qydxVifwfa6DqUcGs+IZ7jYc/ZIrjBRj0dnzhs&#10;elM8b2thaXVle6baveT7hIWuJ8x7gPvNz0raDt7tzRR5rpMr2ug3C3+sakt1Yw3TgwtFIrvJ5fpu&#10;ztGawfEOqahYaitxbyWtlbxwBJQoAMpPHT6eldR4Q8WW/izXpdKa4sLe/Yb2Yo/lSY42rgdfrXT6&#10;r4ehTXlWbQNJgeSMiWQEyBB/sjPBP0pqVn7yCnKMrqW5x3gbVNS1/Slt574iFfltEEIRUHYM56+3&#10;61f8X6Tqd94euLe4CvOpDY3np7kcYqKTQNc8ry47q3ZGm8uCCE5eIBucg8Ln1FaWkaLJawXFncat&#10;uimmK3Fusm7bjoC/f8KTiubmRVNeykeU6boSaV4Zuru8gZ7xZPkkik3pknAXZ0/Gu/8ABfm6d4Ul&#10;OnarIEnUieGBPk83s7bulAsLG31W52zR3KKu+O18kLCR6sc8V2nhPWJLjRP9Hh0l1uWI8uOIbcDr&#10;njHXvTqVByspq+x8/wAuqtbeKJ4LjUbm4RpCXmRSZS3+z3//AFV6N4I8Habqdvc6hp2rss8EweR7&#10;/JuJQeQSGB+XtkVP4htZPC3ib/hLLOGB2kUxSxBdyru67QBS2V++o+VrEV4kamUxsVlEWQeibScZ&#10;J+uKqU42TiOrdT02MmbUGj8RjTXnt0Nu7SLJs2IHPBGBxkjpS+IrfUluftMdxK78CGG0VizqvUkj&#10;v7damu9CsrFLjVdS1H97dy+XKgiBVAPRieW9xWzpsNhpbtPZM8FjcgKpuJiXcgc7QOfrWFRp6hJL&#10;mujnddsZ55LDX7Oza3ngdGnhYEo4z95gepPfNdBZT6xdRvNd3Eccr5wrxNuKD+EEcAYpmmXGk6lb&#10;anHaaTcXreW6DczAMvbqeefWmeH7s6ZbeXeaYqi3tSJInm3I/dQB2rGTuh6s1Io11DTJFuU8n92S&#10;gRxvcDptLcD9araRdX2mTxRWzieHYAYvJGY+fU9x1zVfUL8T6Skd5axWiThAhtySId3ovbjtVK0W&#10;Pw/4ty1wg8uMNFPOxdWXsSmec+/cVUE2mU9Im/eMWC7ro3QuSzbJEJ8sdwV781yus3Ufhu7+yaZN&#10;9tuNpea4gYj7MDz8+BgfQGu7hZr6CWaz/wBJcj5XVAFJ+npWR4lTS9JL2PiDR/NkMYcSRy4Uk/3g&#10;v8qcNTWHLJamVa2NxrOnx3SzXDvGglc8gSBvfrn1xTxrH9na0FtIBdytshkaaQptz225z61Da6xr&#10;17qNi10LiKzXCwDaE2xj09qwNT8T3154ojsNDjjMkUu5rgxAlG789/xpxjq1YmonJO57LeW3hrUN&#10;Pl0uSytZZ3XgWsJQ78e/f3rhfDPhWbwjczW1/BAZ7iN5YZLaTzWznhmC528cfhSaFqVxJ4kuFt76&#10;R7QxBruSQbTuHB57Emt7SfPtb57641CT+z7hNsSwt91O0ZOPzqFOVnF7AnKMeUvw2FlqFwkmprdl&#10;ARtMcypIzEcEAHOPr1o/1Wian9vvING09QFQvuklfGck4PU9K2tJbRZvtE0YSGPrkv8Ae4xwx7+9&#10;Z+qWOkaxaixt/On88GNxEdxwOynuaIOK2BTT3MTS7HSG8Bw67YzyyXJmK7GTHHqSev0FZsskcwZo&#10;ryJJ9vzQOAVb1Hsa6HT49K0tYNDhdAiBiI8Mzrg8s2enPYU3VfC9m6pqdmsci4JJxwprWE7uxUZ9&#10;OpyBS6iBfa3l7Q3HJ/D1p1pczS6jFdSWiQskoLSMnzPg8Aik866jvjGYd+3cVaSQhVHqQOTTnWK5&#10;tHS2uNiqyMZWUEmQ87QfQUPcq1kdZpcB1jV22hYnf5mAGM1n+OLf7HG1pt/eN8p45IpkNvr2m/Y7&#10;xbyJpo/nCFNu9T1H1qDxX4yujfi4u9ISQooBMQ/efka0hKwo3s7nIytLDZyKFKvGMLu7Guo8GXF0&#10;C2WBR488nniubEk2oSTS20OWl3MsEhAJz659KteHbu5t7mPfJ8u8RlRyOTjissRKTWhgoapo0tdj&#10;hW4femQckBTjaTUGiTXFszSQREnsQelVfEV6qPNI2cx5+TOCcdqvaE7X0FvJDGYUP32fqc/0rnjO&#10;SWpc171h17G90n21o41Octjv9a5q81m5umu7MqyLjCufun6Cuzv4IbFTZsSGJGNnIzWDqGg6jdIX&#10;06JWBByT1Bruw8tLFODa31MW3hjXRNQsreayeaW3aUpcKCwI/jQnoRXm9nfXOn3e1WODx1xXdafY&#10;SRaulvcDZJMxjDyDocYxWHdaMo1g2lwgLbtvHeteb3mmQ4e4MXSL+/kh1CSIrDJIF3k8A/0rvJYb&#10;WPSiqgzCNMKP7xNUNIt91sLTbmKJyoHv3qzrltqCQiGzh3Sg5ZT2FZSqtSLhTsuYzNMh82byYlKk&#10;gtgHAwKmXTdakv4xDbSEuPkbaeR9a7T4faXYXui3F/cI8d9bSDzY2X5Qp6H3rs9BWFbkWjyBVkUh&#10;Tjoe1Z1MZZ6Exp8y1POvD/h/WI7+UXlu6B7cqCQcZ4NdLJZk6HLYy5Z0+ddp+YqeCPwNdrYtNNcJ&#10;Gy/d+VyRwpHHP1FcNqWorF4vX7z26OYZQB1U8EVnQk6s2y5RUFdGLq1pbW+gSxW8cr3EdwAqnkur&#10;LxgD3rynxDHJHK8cwKuMhgex9K9ru1EOppJHww8oqw6/LJjjPfBrgviD4cZvFWtWULPGLQPcbZOW&#10;dc849+c12e16NlwhzI4vwlejTNctdSdS628oZkzjcv8AEPyr3TxLpun6naWuqQx/PcRfulkGCQBx&#10;mvBLGCaaY+TDLIiOFYopOPr6Zr3vwrb3jeEr7T5fMnm0397bSOcloyMlQfoentWFSXLNSTFGLUjj&#10;LezY3S2zgqW4z+FWLmELounzIDna8ZOcjKt0q/fY862uk3De2ArdR61a1axeHwDpmpI6SJLeXCqA&#10;PuEY+U/iK9CU1oc/J7zRjWFh9oudPjnkWGG7kCCRj9znGSPrW9pdrLZ6hADkPbzOF4/ut/8AW/Wq&#10;fi6OGGy0f7MWWKW385OemT6/WuztMXVrpOsXAcSSQSJOzrgNIBgEeoIxXNVq6X6FwhrYdqE+kGxh&#10;1dxtstTf5lUbFikHDJn69Ki8QWGiHw7cXGnT7DtDN5cmQ+Om76VU8OiwuNHfwvqV0I7K9d2ty43J&#10;HMBkcdgeRxXOaDp0cTXdmjNE728kW0cgntx+FYUpuz1NWpFSBmZCu0Y7Gq95HtbJgG7/AGRVnRrH&#10;UHcW8MZkI4LAZUH61qPoGtQ3Uf2izlMePmIX7ua6HUSM+V9DmtTDR6HcTQoGdCJFQ9Vzwa8ZmhuL&#10;7VBbwxnzZpQqJ6sTxX0Uvh++kvgl0rLFNC8bow5PcH9K8l8VaDceHvEtrPc2imJbiOYx78lk3jIy&#10;PUVdKolcqVN8pxF9Yy2N7JbTbfOhcq+052sOtbPh6a6vbtI0eMTJ8qk8ZBq98TdMWx16aSFEWG5/&#10;fxLGcqqtztz3x0qh4IuEttXE0hUMBgA9KucuaFznqLlZ3lrourxyxR3Mch3sFBX5s1013pYmY2Ll&#10;UXaB83f2NafhZYRE0hnyGjJw2DjHpVHXIZGkjuLGaQsrcq56g+leTzts2UVa5Pp+lsLnzo3aKVB8&#10;uGI5qWLUmM7XEjLuXKkbeSR1rf0/w5BNp6MmoNvkT5/nwP8A9dcxouiyWfiVrW8kMi8kHqCO1C1d&#10;2Pl0ujfh160ezZghUAbiMcj3NZx1I3Myi3PBOMbevtXWNplnaQNDbhQWTjIHB+tc5Yi2sb4uyJJL&#10;k/JnGMdaUdynKy3K81vLM7/uHYdxtxirWk7gP3iMq7eCW6n6V1ayLNaeZawxxSnqDzimrp0t5GAY&#10;kZu+eP1pua2ZWj2My1jt1KvHK23OXBq3ILeQ/KA6nvnJovNJ+yp+7EmW4IHJFVItPurIPNtco/Iw&#10;MbaqPqU72OZ8XeWjmOPIUf3q831/iQOvQdRmvQvF27IZhhcYJP8AKvONec9F6Z5r0YL3dTkluctq&#10;4Hn+cvU8Y9BVeJhIdwxgdal1B1CuhOD0qra42nNKWxoiaZVxwMVA+c7fSp92VHH4VHJuwAwqEaEl&#10;qvI4JPbBr6K+HUgXwxp9nJHjK742PqfevnmzG6QKK+m/BHhhrnwro959oKjywSoGPxFY1XYbi2jo&#10;NViuLnR3tZYQ8bL69PcVzlrBb2NuAAkjYww6Efh2rtJVNnp/2d42l9GHpXO3NgGhM07RoCcgMcNW&#10;NOKkRUXY4vUrO8WWTULaZvJB+aNeqn0pJ9QfUNClaxEsU8ZAlyPvDvVy8e6s76RreMSwYKumM1la&#10;RE0muSQW86G2Zd5iXh1JPQjv9a0op82pCZW0jw1/aNvLdLI8XkkB1QcfXPatPT9Nh05vMSZpQ3LB&#10;hmui8M28cltqti7fZHMgZQTjK+oqgdCt1mmMGqB2zzCD0+ma61O7sN6bGL4nAkVH7/zrnbJg2duT&#10;tODXSa7AyWQUtkqcbq520XbI4I+9zUrchmlaPtbB4BIr1v4HTt/aEq7yHAG3ceCM9K8igH7wDdiv&#10;S/hC0Y1YpLFk8FSGwa6o7GT3PUfHoklgmjRwhaHIDLx+BrjvA+h3NpqOn6wLoAs5KgfqK1fFuoSS&#10;XUmmreQyJMPLGfvxkn0rctrG402106we3QxwpxIvUg076WJhq7npelkNaIyvuz+hp2o4+xybuARi&#10;qugx7bXcDw2OKfrM/k2xxyT29awqyUabN6avJI8S+Lsc09/CkEjIPKKuCeBzXLaP4SsUjWW8uFlY&#10;jIK8Yz2rvPiAkM2oKCyq7IDs9K5n57eFViZcDqrda8tVJctlsdsrKVyWzsLGxQx2zMcnoxzipA3l&#10;sSTj0qDexKujANj5h606RvNUb/l9x0qWiS5FNuQqeRTgm1xJGxU9xng1VWNoUAXMpP8AdpYrhsFX&#10;4Ppily6XGrGhLcAQ7sHOewzUsEwkT5uSKp21wADEyYJPepT8jA9M1m0IuzCK4tzFKDyK5HVbeSzv&#10;QNu0HgYrp1l+Ube1NvrRNSt2ibCv/Cx7GhLUb1RyrtIylVfCtwykZBFNtoVjIZeOccU2F2t9Qksr&#10;21kZ0+6VOM1pxQRtIiiGUBsncSPl9jQ13JjZ6kkP2c4Ubd+BnjBzUOpyRrFtxk9RxVtbCMHcc/nV&#10;XUIVib5zvUj+LtSWoSMX+045EzMJFPQHoRWjo11a3TZ58xRg7sHcKzpLWzkchFbGexzUlhEId4t3&#10;IYH5dy9atxMb2Z1UccXRSCvUbTSX0QuLQ2rxC4iYbWVz1FZ0bXxtkdFQSEZKjsavafJdyp++hMbD&#10;qexpPQpXfQ4rUvhh4U1Ld/oP2aXna6+vvXj/AIs8OL4R197aVRIrcxOD8pFfVC26yJuOA3YdqxPE&#10;vhqw8QWzW9zbRNKBgFgP51pTxDi9XoEtdj530u8leZVWQ7WHTPFdLp/nNAR5WAO5rP8AFPgTXPDl&#10;5JIGLWwf5Ay9uwzVe31ieGFJNq5xznkGulyUtUOFT+YmYKt6sczYy3J9q6+HFtHCrKLiLGVLHJrk&#10;YLyyvpjJcTJEV6qPX2rR0cb7h7qOZtoOApbIx9KmRrTd9Dt4I7eSPfCV6fdPYdxWF4kgljTzrdCp&#10;zyBxj2rSimQsjJhQwHX1qaENcs0b/fHRmHBpU9SqljD8OavdIn72FjGp5JH8q6yBmv7fzIxjJ+Xv&#10;TlsVhtCHWPD8nb0B9q0vDclvDbPCyKCudvHalUcVsZc9tLlXQvD87XJnu2BU/wAIPSujXTILNiYz&#10;97tmqsN00Q+VhjPQ1aa7aaAtjD9KwepPtNLImt9yscDj0o1LSk1C2ZNqpkdazbO+uYrphOy7R047&#10;Vcv9TW2PmLKpQ44zWbVnoQ5aaniXi7TrvQvEqfaoP3ZPDAYP1Fb8epvNp0e4edkDBHBx7+tek3dn&#10;p3ifSpIpEilJU4DHkGvOZdMSzSbT5lKCInYxHI/GutTUlYiCcVbox2y4OnyXNvIZPL5K55+lN8O3&#10;1zeIJkVVRWKkFcNn3rJ/tCewtHJXeCxw2eg9xUGi+JolvvJuokiik+7NHwQfcelOzsUpJM9EgvN2&#10;23k2+YOnv+FJcapNYzFGt9wP8I6iuTudesNod7gGVWGHU9639Nvvttt5jFJ+MEkZzSUe5ompbG7Z&#10;3nmKHCEew4rWtZi8L8HOOh71wk3iq300mB4QO2G/pXTeHtet723SQDbxzxWfLZ3sPmT0Rk61532w&#10;RKgWQE7av6LcztB5UysGQ46cUeJdInuyLyzmAYcgE81DpFprTxhJGi+XqQ3JFaScWhU7q9zTmluk&#10;PmHle/FT2twkhP735sdDUy20v2bY8mSOx9arQ2DIxbzlI9O9ZvltuUpWZHrP7y0kjfcRjgr2NeA+&#10;P7a6F837twgP3/Wvfr2B2BxuwOorzj4i2UckKsqg84IJwcVpRcVIwrRvqee6P9taEASsyqBwTXVx&#10;yXTWy7l24Xt396xbK7tbO32lgWB6AVorfQzWxkjkC4HK55/KvT06Et2RDO10reYjrkcj0ruvh/rd&#10;xdxmC4jVWQ4LL0NecT6tCVMUbB3BxkV13w91CPzgN2T1xjn6Vz1/hLoSTZ6gJFTHUk8HiotSuIRB&#10;lucdRTrW4inVNwIBPUH9abqNrE2PmyvcVwNm7KdlDZTPuhGD1xjBFX0ikh+5k46cdaq2sSqT5TgH&#10;0FaMcsyptfH4VyTY9kMtrxnJjkUDHGai1TTY9RtzFI2xiPlf/H2qU/O2VyzDisnW/E2maKZ7XWpX&#10;tEaBtjngq3bg/wBauknKSsYVasYxuyho/hfS7GSRtXsjc34kOGX50iX+9wf8ayfG2i+NHuJJY9fs&#10;5Y4WBjSdVxImOMdm49eaZoPjLSodMmttJ1i5mV38zA27Wz2IxlD7gkVrpaXGpWFrqkYYW8kh+bz0&#10;cwuOm9R0B9a9Xm5Uck6jla+x4v4wvbzQ/LWG+SW6kk3sY4mWND/dweMfQ1X8HXdxL4nmvdX+zJb7&#10;MzW80ghz6bQ+QfpXtWv2cWsSRLfR2F1GmWkZYQEc/wCzivIfHkGvXkb2GmrPcW1muETylyi+ikjJ&#10;H1NVCqpadSU1F36lfxFf2Oo3rRw293Bbt8sbRRKqY9lPX6isnw34i8ZeHtdTS/CWtaqJXf8AdQJI&#10;Crk/9M2ytYmr65qi6fDYXl1Pthfd5TKoKfTjI9a6Pwv4fttWEF5quoGORjtWOa2lUyqejpKo259q&#10;1hTtH3ti6cHfyO5vY7i9L/23FJb6weXFyBE2/wB8dDnj0rM1pbyzuYYr6FrYlQMW6YDY7swz+nWm&#10;aT4D8Yao8+laK1s1srbnlnlCsyHjJJOTj2HvXplv4X+yeGrbwzqN75epWSkSTFt1ux6rtb1x19ax&#10;dJR1uVKm0ua5jeBb/T4Xkae0M9w2AwWXdz26d66i5umn1SNtQkKRAYaLySzA9vrWZH4f0yTT1j0q&#10;WGXVC2XEM3liQemeMGuj0nQbiHTil4sEEi/OryO7uh/u7j1rNwT1TFK0lueUeNLHVINcTUI7rUWs&#10;S4zHbqFWNc9COtdF4VtLOZZrw6FKqfdE78yIT/EM/wBa7DUNJ1NLf7aoljgB/eNLFuDr324rOj1b&#10;SDJLZSalqESuu1fn42j/AGcZp3tEItQVupSbVdOsQba41ZrgquEjbGGH4cA+2KqR60NsmdMSeFgF&#10;27zvX0cY7Cs3UPA/2nURquga6t5Dkl4bghdh/rXOfEWDxJ4JSOW3ZtrkSC6t2LIhPb6e1PldtGZ/&#10;CryZ3lq1vNbq9+lvcHJ2qs2Sw/Qgj0q3c6VZ31lmwml0y5jJ8oBflb2OTx9a4Xw74nsfEPh4tcab&#10;C2rKcm7jQhj7ZB61uKjahp1vFBr1jbXedrR3Q8sfqc5qOWV7GtpGvqGpRN5MNxIBe2yfMyyhpAfo&#10;DkirFm1xrVkd97Iis5WJSpCsR9RXmuu2V1Y67Fbr5l5qlu+WCYJKnqV9RjnFbbeKprK9VZbh3Lpv&#10;UpalcHptYZ/UVboq2pdOmt2VfEUF5o+qPDcRsjg9/wCIVbjuvMtAVjI3Diugu9attc0aCLU7eEIO&#10;dmMOreuepqjY6PLIJoYZmgiUbkSUZ3j61nKHYqNOSumVdIuGG7zJCR6GmXt6qyZjYhge1V5kkjLM&#10;EJCnB25Ios7VrzMcVuTMxyFBxn2rN02Fr6IqvqVy837yQFQc8iul06ZHhBZ16dq56fTmhY/aI2jZ&#10;f4TVi1aOOJgTj2qHFBFWub8cqs7xq24D35pyMUYbXwP51z1hJI151Cpnj6VusqFA3NRKFtyltc0I&#10;3XCtuFOnZR+8bgCs62UlsbulWboERHkf41KRdiS2ghisvtE+g2t5cMcSI1+yqF9Qufmrkta13QIz&#10;JFB4ft0ZT8wtg2PxPQ101tof2y0h1HUF0p4lb5CszkuP7oUfdH510dnq2jyWP2GWG30+Mjm3IC5U&#10;d+a7+eMGaw1VmeWeGTHqFwk9rC8Sliu4NtYf8B/irqn0+8miFjpjXzAS7p7Zrn93k9zjpXVXHh+z&#10;upk1D7dLBaqpBaNRgfTtWF4i1zwhbSkyXkgSPHliCPa7uOhZien51bqcz90xlFU3vcj17w7DbWoW&#10;606OAuv7uRrkYUnrjHNZN1Z6ZoOjo1rrF/JOH3CSI7tx/uq2MqPeuJ1fxrPdarN9l8y4ZyVRGIwG&#10;9qzpPEWrMrvqUYZgQBG3BGO/HFawpysZyrX0sb2peK9eiuN88drHEyny03eaxJ7lj3qDS9cvPsRh&#10;ks7SacsXCGZUZ/qTXHX+vW+oBi0v2ebPK7PlP4isK+v98fy4CqeCR1rblick5OTuja8SJJNrcM8i&#10;W6zPIrLFE+5lGe+Khu7+30/V5Hu7e9kc5Cm2u/s5/Hg7h7V2nhbXNF0zQPOsdM0+F5FVbyXBlZmH&#10;9wnj8Kwde13RF1O4BslIlGS7SbSePpx9KxlJN2sa05c8WzSt5tFutC3i1H2lSSj7mG3PJx71ix+F&#10;dQvdRgt5Btur1wltGJ+SvqwHQViSeKrexWaPS7DbvBBZpDIM+oz0rL0/V4XRzc212bjcGjeOfYqY&#10;+nNKnCSuyFzRjZHrfhnQNa8Fa1LJqE+nCUYXehMhiU8bhjj6g12Fv4otIdVNpqVxbaxc3WVQ7jDA&#10;VHqWGBXz5qviO+vrfbcTO2zgDPb39fqazzr9+Ai5ACAKrH5mAH14pzpykiHTk9dj6G8VaZNeSDVd&#10;KstPaJJAjBtsyR54O0H7xrH02K5g1KSxvvtmqag/y28asAFTHTBPA9hXmej+NdaV4bGTVW+zu25m&#10;K7AG/wBogZx7CvQ/CxbxJ5j6XYSv9nAS8u4nG76qh5Ue9YtzirSHOTaSluJ4z060tLA2t5apFOBu&#10;ENjIoBH95nGTn1FeY+Hp5rLxfb+U0tokrNHtVicgjjJPWvoHRLPSY9MbT76R5wjEqqABmPuxGTWe&#10;fBGi3utxXbWn2O2jO7zGlywb/aA5xV068LNSNoOMoWkeY23jSKxvbqO8jmkhkj8s7PvD6VxGs3vm&#10;3EhhVooCf3aA9BXvGsfCvQmvmuopFaFgy+WTtkz13DJwB+dY2i/DHRtX0p/sP2ie6UNv3vkpg4JK&#10;rzitKc6cdmaNQjonozw17iZoxGzEqOgrYsfEeuSOYTLcXuUCCMNgIB0IA4r0HUvhIbZ5Y31CITpw&#10;kQHGfQmuUvNMv/CN63ktE9w8ZDfIT5YPHX1rdqE9CHST2F1aSfVPD9vLJbyyXcZNuUXLEsOgx1JI&#10;r1vS9B1SLwdpP9papLpKW8ZYTMgSeEEcIEGMjryfWvK/Amr6hY6/PHb3Vxa3c0fmQSR4DiQemc8l&#10;c81V8Q65qMl9I15qVzdTN1eaZnOfxrllTd+VCcea3kd9o3iG1j1pNPla0uI5pCEkvWCrERzuJJwD&#10;XReNdOm1hI10bULWRW5kdn+UjGMhR1FeFaTrEmn6g9ykdvO2ORPCJMH1APGeetdzovjrVU8Op9nM&#10;du6yslxLFEonKf3Q56KQelROk4u6IheFS6Whu+GU0zwjfybnWHUtmfPUl3QjvycBT6da6e08aW8v&#10;lzSSZkMuJhGC0kmf4mPYd68onn06+uDqJQuiy5kimnzI49yP51V0zVLWDxGs66aZdxPlIJTtU+5P&#10;Uf1onT9pqEoq7kj1rWNXM8QOnQLHLO7LJGpxuP8ACSTWP4cn1W41iSzlmMVskZLBDwH7nPYfzpos&#10;7zWLRI4kezV9rPMrBTvU5A962tSnbTNShmu9M2b4ypfJw5I5PHDfWrhG0bM1XvIfptpplnrqahqc&#10;LyW6xFS0ku1Bn+96/Wt/SJLbS5re6tL/AE62024kwkVuwYyHPUdx71wfjhZltzqSSE21xEPLRT/E&#10;P/rVxlp4gsbPTBZQ2k0V6zt5t55m8tk8BVxhQPUZqJQ5loFWDtzdGe761Z30mjX9xcPBBa27l47g&#10;Y3Hg4Uk143H4uNiohka3ZVBDTrEHYg+q+3bHNdJ4p1+VvASt9sG4qm11O7fxgjP1rxUNIsTeYQ5b&#10;qRzinh6fNBplaSpo9S8Qa3pOpaDYJq19eNbLJgNHbkyt/tNk4A+nNWfGMP2VbDUdBQQxoE8ti5Zu&#10;mdx9B9a4jwTeSTXzWMlob0SR4UMeUPbb/hXofhTSv3d5YeILPULe3CnyFkOGX6n0qZw5DKLd9S/4&#10;V8S2p8NtLHDfowl2zwxKqwz5PzuW6nnooFaENxbWmpmPS7RI4pUKqqjLKx9iePXiuLFzZeHrxtNt&#10;5b2RVcMwwBGqk8fQ/wA67KK3e/u7bVLRrFFjYNJtfbIRjjJPQfSuWpoyoJxbiLFqH9m28lnqWr/Y&#10;kimDRyRQea7+xBrI8b69a6d4it77SZtOkV4w0r8TnYD3HRGHPA9a6HXbOymlTVrSzjkmTGQPndT0&#10;yB0NeYa3FNrXi6aG4lS1wjO6iIABV6gDuT/M1pRipanTGEXFtHqnhHx5HqMg8ye2Szh3NB5kA3u/&#10;csB29Kl+Id1FfaJbTm+Fx5rhUMFsRKQOeAT+GTXlGmafqrGW10v7U6oyuLeFAd7diTjity/8M6nc&#10;6INY1+8mXUGJL2sZwqgHCrk8flSUVGWjM6dFwludHqOq2dpoih4NzyRYjE8+6Qjvg+tcz4Q1y30f&#10;UbpZI44re6mAW3BDsPdj7nvUN3LZ6fHpNtEstvfbStxFI2ROxP3QedoIxXKeJl/4mrJ5irub95Kq&#10;EhO4UDvjpWqo6WKlG8HG59AX9xazWVlcRtax/Zp/3sZUFJFI6se+P6VYvYbXVFjaG+k3swTfG+1A&#10;vZsHivJtG8YJpNpBpaJJeSBgsZkCkKuOrHp+FbFlfaleTRLfzx2tm26QSSyBFk+v9K5XCa0ZnS5r&#10;anZ6jrDrd7Y7qzFlGoWZJPmZAOOB0GQM1d0fxVbLZm8nLW67sQGFMMyngHj1rzzTr7Qbe0vreONb&#10;nO+aW5kblgeMBc4Pt3qva6pdWLWqwRx3fmFfsaRyb8k9iP4fpUOPYmavseorZ2ckst7bNcA3JXzU&#10;EYYtjooPUZrfF49uI7C9Edu6cGErtJB6Djp+NcrY3011p9zNKq209soWSOEksZB1yPYdMVtLeQ6j&#10;NGqeY8ohWNXmA8wMT3HY0nKxau9zF8XWOjrcmawW8MsikShn4yecAe47VW0C3Om6HLP/AGfFaJKd&#10;0Qmy24ngn6n+la+qT+SiTXsttaRWrkKisDLM3OT6ke5rD8QXOoWljBeRXWptbXbCRIFRcc/QFsfj&#10;17Vvzc5tFuVonQaFJp91pN39surh7m1TdFK6H517KB29K5zX9PubLU0k1C1kd5kDGE8SKrdCR6+1&#10;aHhHxJMmpJbahZyWAvVEPkpEzlu6vlvue+KxLR3/ALUv0VlMyT4kM7klvdT3NK7gWpNJ3IY7ew+z&#10;yQ3jrC6yffZMsVboMVa0yD7LqUSFFa3mBgVigUZ6qcdulalzo0N/HALqMQCWUb5fM5RP7x7YqpaW&#10;izagRYz+dApwhfgB1PHv2zVt3iZuXVHPeJrC4uPEpjl3LGTkDbwTXSeHbT7PqkVvJEotwg3KsmeR&#10;3+nNb2rWtpcz2spuIQ88ZKn+Ekfe59KyfAtnZrqty1yJYTl1MgYMiDPy7gOea53U0sbShdcxd8T2&#10;sMM0d5wseCWwck+gqgrOpMkDNGMHCk/55qhc/ZNZ1KSGHUL52tX/AHgQ7Y+DxtUjk1Z1GW3gMlsL&#10;pJZYgDtJ5dsZx+vNXTrK45QuVb/S1upxI8IMm5Wz0Kn1+tY934aupNSnuJNuPMPlkn5sf4V1/hq4&#10;tby4gimlz5ibsjr6Z+mfWtbUYbGfEtnI2xPlkVhgqf61v7fmZEUnozmdOsbVbu3HkqshXJbtnv8A&#10;jVvxDaG1tnvU2s3U8ctzVC8vImuHazIfyG6L2HQsa2bWO4vLO2Z9vMR3gnqd3+FctWTi7gpK7RPo&#10;Nh9his71laWy1BMOwXb8x4wR6g1YubU2utLZTYQZDxsT0H1rpdGtWudOGlvBAkSkyRS5IJYdF9Mm&#10;sHVYrj7ZHNcyJPz5kaofmVgdrKfQHg49a5nK+pSptxZ0VtazR3CzZ3mdMgjkEjgmuR1zw9cWi3sk&#10;0aMsjmRyDzhTnA/Cu509pCtt5YVxEf8AVKeFU+9TayqNCLW7VJBIjRbgOeRxis44l05aGkYKS1OD&#10;+Iljay6WlxaxgZjYZA6N5e5T+Yqh4h0mS7k0vXbmGRHurBVIzkyI6YJc+zV1SWN1P4fls2izKFid&#10;Q45BRtrA/VTVi9jNz4XWxsbWUNpqRSww5yPKDbWXJ68Z/KtfbtpF00k0fNvgWS80nxsbe1AlVX2X&#10;MMv+rlAPAYd+eh7V9LfD6HSryzuL23gdIJd0ZjfBZAcgj6jJ/CvFPFWiNo3xRH7mWOCSdboDjcYn&#10;PJHbgGvXvAF7IdQeOSJGZS0MwxyJI2yDx3KEH8KWKrPSSCpT5KhwPjDw5faXqlrpiAyu26RWY8um&#10;7t9B2rR0PSX1D4f+ItLfeZtPv1vIh/ssMMa9H+I9jNPZRX1mIZzYuSYpPl3gjdkN2xzR4Mj0+41a&#10;88mRW860RZoduCYnBxns20k8jtW6xjlTTJlTipKR4/f6c9zpHhw7yxWFo2/Bif5V3+n2cj6JHp25&#10;vLYM6huinHUenFQT+Fbixlk0g7JpYF3QAtjcMkda1pDNa3dl58TAxRmOVMZ3YHX6069d8isSoJTO&#10;LuNBRRpbS3stqrO6I4j3jep+UH0BPerd94Xabdqiytbvv2SorYIf+KtrxBDJJ4UudNx++hiF1CrN&#10;gglsE/kQar+D9UTWvB7SuoE4MkMx35ZplHTHoRg1n7d8ugmlzbEvhbRoIlWG0kPmLgqn98d/xrpJ&#10;5n8jyl5KcHPcV4/puvagdbWO1knjlim2lV67vavT/D+pf2xbyXGALiGTZcR4wc/3voattpambfK7&#10;B+6visbgK6HOQOfxrnPG/hZNW0S7s0hjkuIWUwy7BuRc5x711iaY7ag/lSeWJFBYbsZ9KuaXDJa6&#10;tI7owY4Qg8hge9ZzxPL8JcbnhHjv4c6tP4UXzIFM9nIxjIP/ACyfkjHbDD9a80t/BepWYM01u3GO&#10;Oxr7S1mGE+ZEVDBosuPpXGaroyzWe23WAQc7kI5J9frW9LHtKxFSnGR5V4JiWx09l1DdvkGAB1X8&#10;KnnuJPtqJHADGWwB6itPVrK2scqkTHaSS7nk+1Y9lexrP5twQkeeCTxVucd0Y2srHRaVcw290I5m&#10;aNSPlBHSuge1tXiWaEK7Adc9fpXJB0u79Z4zhFIIA/xrpo7q3axZQ+11HTHNRJaXCPulbW/MktiY&#10;4wHUYAJ6muU06waPVxcXj9P4VOee9dBdXUZkjjkdtpPBHUVJqmlMLmGa2fdE4DZPPP1qFPoS1dGy&#10;wgjjSW1m2kdAT19quwagyxjcCG7gVmW9uflz8oPUdAKvoY1QswBHQGs29S7Pdl5ZtyiYEljxz2pt&#10;1ceZHz26j1qtDPF5eCStR3Eir8rHhhjNXB3YdDzrxrcYmkHZT07ivL9dm8tmIIyelekePlZLmXae&#10;OucdRXkGtzO1wyuxB6AV7C0iZ21My9lVhjqc/lTIG+XtTGGacFG4enekaImGeuB780HJbg59Dmjc&#10;NpOBSw4J+7+PpU7FF3S4/tE6x/3vlwK+wvCVv9m8OafathGit0UjPTivk/wfaPda5ZwxRh2aVfl9&#10;RkZr6gv5Lq3gBtsFgowrH2rmqasitNwWh0rKMYPK/ToawPGNnNNsjtVG/G9R2+tVLTWr2OVVb5c9&#10;R1B9q3rRlmiZrldyycAnjaPasr2ZlTr82jR51Lp1xFLtkkO/jeCuOf6iuZ1Hw/df2k2o2Tul1CNy&#10;MjDLDPIr0bW9PvIXILNPbE4STkkj0asq2hjFwPN6DOfWu2m42ujRpM5K88Y3lrBDJqVq4aFSNzAD&#10;Hp9fpWLpviaG9me6a8SV2G3ao2bcV2FwlvqE81jeRHEoIVe5/wDr157rXhO7tJpLfSxBNGW3x7x8&#10;y+3FawhHchw7M6e3u/t1q/7wSH61n24/0rZ7cVB4P0/UdNd2vUZllOHbPAOOgFXioju+nOeKlqzK&#10;SaWo8Jk4zz7cV6L8KLdbzWFV52tnCkq4PpXn6KplB6V13gYzRa3ayxbhtOTg9u9dENjCT1N3Xbu+&#10;/wCEjkkkkVpEk2qwQAnnGa9ZsrldS0GCe4kK3ERVWyehryTUby3l8SiWTmMy/e6CvYfDrWGo6eqq&#10;BhuuRVSIgdlom37ErK2Qf0qjr7sZlVT93rzSaS0em2EsbSE7SWAzkVhvfSXl+s/Dc8Edx9K8/GVF&#10;GFjuwsbzucf47to7nWlYFlMYGSDwTWDeWpkTbwfQ5rQ8Q3PmazdSLl038eorP+1KwK87COMjkVwx&#10;eh0TWoyKORNqMg2hfvetE8CMDg7SetRLJLDKVZ2kjIyM9h7U+BtwzuLntmm5WIsV7eSaBzH5iFM4&#10;X1Aq4pyQW59xVGcR79u0jjPuKt2XmK2GwVxSZcexPN8skcinA759asGbDmOQ/Q9qqajbma2ZYW2v&#10;1U9qoQX0k8Cq64YZU/UVBDTub6XEEaJvddzuERAfmLHoK3dN+zmySaTTblUJaNppPl+YdgPUevev&#10;O/EXiBvD+gXd9DZR3M6jKCVQyKfX1z9K8s0f4oXlxeX8lxJO/wBoUBIlOI0z1zk1rTpylqjlq1JJ&#10;tI961DVPD+o3sUO9vtEKETZX5gF9PWoIrmxaeC1VSHmRnjcsQWA/kK8L8D6hq+rCfXozcb1do3a3&#10;YcIPuj5unoa9D0kSvJBqsEitZPbN5s0v7own+IIScEA+lJwnezH7ySdz0Oy0u+u1BjjJjZtokzhc&#10;+maqXelTMDEwiaQEjBkGfxHpXB2XiB9MuJpYb9r3T5rdmgR3MZc554J6g8cdaiuPG8cuswXGfMjg&#10;gzIoOPLyBuDHufahQsw9q2dpDojLCzYVZGbCR5zuPsaoWttKLgtMoRQ5yCOuOv0pln4l02+ign02&#10;4E4iVmhiC4QNj7uOpx60621mXVHaKNvJQoGWKQgMSRzwKb97QabbvY3o5rOFCyYKHoD29qmtZvtE&#10;oRVzk8AVmJpt/ZWkS30ePM/1b5zvHY1pWerXGkRSwxW0Fw6bWSMttkY/j1ArONF9TWU+U0RbSwxb&#10;5o2RexPeql0nzh4yVIqDTZr2US3F1ZqlxOxbaZAybs8A4+6avzSWMc1vDdSGGVyGaMspbZ3IxTdN&#10;MzVRPcjdYLyza2vo0mRhyrjINeafEf4bWbQPqej7o+P30GMqfVh6GvUdTks7ZmZ90cWf3bbOGB6E&#10;n3qeNJhGFkhDKy5HGQRRGMoPQtTiz421bTnsbny4yADwT3HtXReGVnjt/kfpjOa9E+L/AIVTdJcW&#10;1oSXG5HQfnXh0Or3+nSSWrmYlThlONwrtinViKm7SsewW2oQw2mJmAYdGI6+1UpPFMazAJMBtPIH&#10;eqEvhvxRd+DLPW7dIZbK8hMnzsEeIDOQwP0zxXDWHhnxRqUu6G2mQ7PNRnBAdfVfWlTwzk9y6vO3&#10;aJ6YfEzY8kTBVPQk1u6XPqMdobpAkkbchg24Ae9eLXVprVq8a39s9uxG4KwwTz1A9K9C8M/2wmip&#10;dW9yQp4KK3K+zD0qKlFwMOSS1Z32m3dxcMqS+XuA69K0tmorzG0Qx25Ofeub0TTry7hF3eyBGIOQ&#10;o6GtTS9Ue1uBaSBm2+o7Vl7N2uCtG1y8txdSSKlyse3OMqvIp2oaKLxNpZlXsKuRXtrcbmU8n7wx&#10;Vq3uAWClTyeCaycirLqY+h6bLpFwm64bYTjaR61s63otrfRmRY/nPXHRqufaIBFslA+jDinQX9nu&#10;8mORSR/CD0qbu90U2rWPLvEHhr5S0Izjh4/UVwvju3s9M01FigaOVhn3/Ovoy90+1vE8zywHx94D&#10;rXIfEDwbBrunpHtCyJnG4cGtoVrNXM535XY+a9Pe6vJnVMEp824nHFd98PfEBt1mt5nCyL2Y8MKk&#10;0fwhJo2vy211bAv99Qwyrj0HtVPxNHpsc/2iC3EDqxJ28D6V1TnF7BpCKknqTeMr621C43Rw4YEH&#10;YOhNa3gu41CGWJo1/cNw4fjHtXDy6/pD3IaW1KsAQGVsHNdl8Pb7+0JpPPxLbj/VsXwwx9Kmp7sS&#10;qNpS0PSZNSKAQRsCPfk/hVizmmViMheuM9axLOwRSJI5nYA5AZs4NaEaEsCGb5eR7e9efJHQlYvw&#10;ao0V00Mp6DIz6fWm3bRXFxFJDIynPID9ahEazMxDByBVa4tnQBlwPYVFjNwRviaQw7Eb5sYBFeQf&#10;E7SNZivGuGkaWE8hlOeP6V6dpd00Pyu/B7Hoav3Vlb38e2XbuIxz3opVOSV2KpTvqfOWl6VNcTBi&#10;GVv9vjNdfZ6DHc2xWK3Z3YcDPOa7bVtEtLNZAwITORhQcVk2lxZ6TerJK52t0Ir1Prfu3iZJpOzO&#10;RbwRJKu9onthk/L3/Guy8EaOLKMx+Uu8H756mt9NUs7yJlj2v68cirFmyw4LYPPFctSvKa1BaPQk&#10;hhWOQqyFcd/WqutT4iZlY8Veku/3owgZfTNOkit7hPnjIXH3WrHmbDmdrHP6ReXG/IVGycAk9a6G&#10;C6Rfmv5Baw4yZH6Vk39vaWVu91DtCpztPY+4HOK888ZeIoo9MeTXTM6zgiNraYFR6Ef4EZrWFPnM&#10;6tf2astzqNc+I2i6XdXEGn7dX+VlSeCYARv6n1+leR69B4o8SL/bt4tzJn1UsAvbAP8AD7jivPrq&#10;6U3zyRJtjdySqHAPv9a6abxRdajNo+m2epX1jb2a7YxcOPLQ9+AeU5PHvXq0MMoapHLGLlZy1Zve&#10;HvtlppzRQsv2Y5yiTLE6N6r/AJIrrPDXhXVNN8jXL4vs1DiNHmGHHrwdpqDRNKv77W4Fn8JabdW6&#10;AC6l0eUw+YezjdlRn0GM1t39vZ6dPPNpXh/VJUjlDAzzIUgH8QaM8k9eQadZdDd3j8R1ekaRPIj7&#10;YUWN/wDUNaTcJ/ssnqKqS6N4it7sxK73Q8wKIpU29f4ayD4ghlvidOQW0ucqjR742XHJI7H361c0&#10;3xH4ouLmbT7SSOW7nGY0Zd0UwHZW7MPeuNRd9id3sZrfC/Q9Q1uW8vtCu7VOfOG8ja/oQRkCt208&#10;HaXo2mMkV3O1h99FncmKNvQHtRqKXepWEc93rqw3GMMhYyDP91+4PHerGks0OkrFPqVpChlJRJ5d&#10;8LfgvX6HFb+1lawe1klbY5L+zIxq1nqdhbT205JCzJcA2sg7OuOVb17V3Xh/Sb7WoRZeJJllurUm&#10;VRAnmrcKRwT0yPcdK5wPI3iW3htPItIZoWWQiItbBT/EuT/9fmtHQ7H+x5H/ALH8668mXcLpnZXg&#10;J6jGcFT70pz0uVTmmjP8d6frXh+WLVbDw3DqehgksRIYpIG+qnkexFU/COsX+pebNbaathBMuVnn&#10;uC8WfYZ6fhXXtdaza2ztDBBeRzSAv5nPlnu309qNZWO30tDNJZJ32rbsoVu4GBip5oNaomKSu2RW&#10;g1y3jijeR5EkJJ8p8xkfnVfW9Hge2h1i0voHkV+mw/u3/wBo+lT2uraVpNon2qZHim5Z1XLJ7Y/h&#10;+tXbea7kgeOF4ZLOX5reTZg49Gx1pc0bDbXQx9WtNft47e8mtoLxMgukDrGrj19fzriPiZrNxqnh&#10;SWFZILZPNwtncvy56YT1NenxNPb27XFzbSngoZRIEX06NzXnnibwVqXiMRWUcnn20Zd0RJVWRTyS&#10;ctwPrThy85E0paHl/grRNV0nVA9/ot7IZ8AsuSij1JU1032jw/ceJH06TR7r7QMRqtxd7yhHePP9&#10;axbq78YrZ3celtqEtjZyGNpbeT5oiODnHUVgWWg69qWoLNHHdNIzfvLmbcAnP3mPau1RcmdUXztK&#10;K0O5voNY0vxVDJb6RhgBuE8bEOP9kg8MPrirl34guzM0ss1jc7JQuIzmaE91cYzj0NWWh8R6faWu&#10;i6vqFlK5YKLhTuzn7o3jqKzYbW+TxKsOs6Db21sA0d3JaRFJGHZmPQ/hScU2Wk07Hd6RpM3iFSyG&#10;cX0Khogzgq5x0x/UVJcWOu6eBcJZvO5O2RvP3FD9D2rOs7Cz0HU45or7UbnTNoZnJCmL3B9R710K&#10;SXF9JK9jqDXNvIm5WePY59vQnHpUSSLk77ENreQMyGaG3W6fCSrCwKkehx3+tX7az0t73dDamMjD&#10;Kd2Tu/p9K4bUbXT7G+e+0q5uZBIvl3UEo5DZ9+hruPCl3MsQg0u2K3ToHMU8nEi4/hY8VDh1FCV0&#10;R6vpNtqEr3amQDb+8VV+YH6VgzaEyk+UWkQ/dPfPoRXcaXJfR3/lRshS4UgojKTn0z2Oe1VU1CBk&#10;ubW5ARkcoruvU/3W461lKnfYmyR5wY5LR28/MfchhgitbTbhZ7YOpLIeuVIx+ddHeaPpl5YfaZ5J&#10;POQjdB3K/U8GoDatDpzNplrc3NpLGQ7SRD5Md/b61jOm7FxikncoRqVJkRhg1Q1iZ/J3+bhQeSDx&#10;VuK3lnsjz+7BwWzjBrnZ7N4Z8+c3lE8gHIrmpxlezFLR6HTQR3108N3bTI8crAwojFGUn1jI5HvW&#10;8tktjay3+uWllHbx4McsuGkY91VfSqmoeLpIY5LfQ7WXy4sqJrtFWQr6gnJB9RXHXU3iXXIZ0Gix&#10;SyoeZ5bpdpJ6fKen4CvSSvuYubujP8afEG0jv5ozK32Zl2xqAfkPqB0FYmp+Gbm/02z1QzRPDdgm&#10;Pa24g+hHXNQat4YmtNTt7rxBcLbiEiQC0jBwRyPY/jUni34kX2qW726W+n2sC4AkitEjkfjHJH9B&#10;Wygo6xInKSnboIP+Ee8M6a01o639/n5nkUkKT6A8Aj1zXD69rV5qVyZpnUZ6IP4fbNZerajNduPN&#10;neVRnhjnk0thp17eYW3Uyu3ChASPxPatbW1Mr8qL+iW811L+70e4vVGWby9wyPXPQVFqdrJd3rWt&#10;lYur7SfLBy2B1Jr1fwNo8Xh3Q5NO8Sa+gaZTJFZ29xkJ6hhjOfaqDXvge0spBa2jDXtxUSMxcMD6&#10;A/drNVFzWFTas+5yuheGNWm0g2McNxHgGV9wIAHtx/KtXxj8P5LSCxuE/fzXCL/o7ZDMcZx7DHeu&#10;osvE2tW9iIruR7S2CD5S5+f6k8mt3T7661CxhuobRnsypKyyJjaO53fnxXO6klPY0pScHZo8c8Me&#10;E21/V1tZLG7trPdsaa0iEghc9AxYg7fcc13+mfC3wvc6TNa6bd/aNXiTM0s8vloPz/pStrKob7+z&#10;jLaW5DKhjj3NL6/N/SpvDhVNIF5NFdSzyMdwY7V2H1HXPtV1asuhLqSjK6OG8SeEIPDkr2d7Yi4v&#10;IyGRo3LeYT0yB1HNc1HomoW93Lf3lo1tHbZYBkK/NjgAGvoC9X+zIvtj3Fs7NEPkmUHyh1ACjnNe&#10;b/F7VRe2tvFI8pmGWOflBz6evpTp4jmdmdCtJnmUcMl9enYwjGdzueNor1n4c+F73T47nUre81CG&#10;Ngp84qAjr34HX0qT4b6bYReEBqmuyxSpbqTHYeTsYf8AXQ4y3411t/qeoW/hma7iVLZCu1Q0eQ6E&#10;cBQBzSrTXwnKv30krFTw7rujPLNdXEN0JjN5fm7l/Pb2puj69E/iV4Y4JbiQgbHd9qxgHr/tE/pX&#10;FeDtQjvPESWc1szyM43CRwgf0yB0rotTs7608XiSz0zd8jKMZZI+eAPU1zVIRi7GkYK8om3q0l1L&#10;DFql5dW8kKSsPJBw8a+/1qMeKYrKB7jTFXSowdwjwzSTD6rwB7Vn6tpSXN9NDK8cd1v+V2l2rGOP&#10;+WfXr3qxqVuNN0mK21KT7cyyA7F+RB6MAOefSs42tqXVhd2sOHin7bMkbQxRu3zM2eZPz5FYvxJ8&#10;S2X9mJHY2ccWfuxud5z3YtT/ABTBpt1beel09mkS79qxBd59Cev4VQ1HwXPd2VvqN5qEF4HA2Q2z&#10;cRH0Y100Ie9zXFTjyu9zy2G8urbWoNQbd5kcysfXbnn9M10XxM062j1iS508H7NKBJHkYJBGeai1&#10;nS49IuJ7e9kikuMEFI33bc9Paul1pW1r4daLq22NGjjazmPq8ZwP0rqqWUlI0p6VOV9TyoeZE5ZG&#10;Kn2Nd18L9A1zxMNShsLLzrZYw0rAj5WA4J/Cqtj4dvriIyW9mZ0PQRjPB6V3nwavJ/AnxEt4bqBp&#10;TfIIpoFf5dpI6jpkZp1vhbRhNuHvJbHn1/oGpC5lt44yXhGWBOBj2q34StoY9RSGW5CttY7QmScD&#10;oD05r2b436RpVvqdw19HJCJfmjkiQfMp7GvJdKszY61bTpHG8KOG+YbjippyU4XOjFQjbmj1PUdO&#10;vILrRrfahTEoV4yp3RgDjA9T1rN8aXV28P2G2YC1DZSN3yzNjPA/gzW/pDWTSrGtxG6zqWUInGcd&#10;Se9INMtDdbG0yC6Esf715pCVJ7Kqjq1ZqUeYVH4bmVZaSvijwu1rYwutxjcqOeMgc4968k8S6Lea&#10;fOYngmQk7cFCOfQV9G+H7XTdBtpbrlbiVV8hJDv8vnl8DuK8/wBc0vVJ7iYwWzavBPI3My/6pyfv&#10;KSeKqlaLZtCSdOzOG8K6Vf654aGlhTC1jO4YkD5EOCDj866jU/DHh8eF/OjKPLaptdYBuyf7xYcf&#10;lW74Q8KadeRX1u+oJJfRW4a4iiOSZFPRT3POMV0Njod5baVbxPYmys4U23ITEkjg937KT6dannVN&#10;toxg7bHg/gH+2LfxUk+jRSvcbWHyrubbjtmvctL1DUH8LXE2uTyTXrRtzMocjPTj0ArI8VaJpdqb&#10;a40SOWGRkbymxhnz/dHUVasfDWpf8IrLukWJZirbjlcJjnp/FWGIqRmkxOg/aqSMq3ttMFq4ut9y&#10;0zBx8oy7np17Z/KptS0XUl8uTT9LkfcSGlSYMpH8SnHGB6VgT6fYaRf211J5t3pkaEDzmKMWzndi&#10;t8+N4bdhY29oDA7+bbS+YQFbGMbRxWEoST7lVJSizbs7e+0u0aZESO1RdxeN9zAHtis7Q/8AhGLv&#10;Xr6S4hkle8jjypUgxbfvBSPX3rRt7iW+0N45rt7aaZWLujAnPr/9ejSodF8Pi2vNjPLJ8oma45JP&#10;UkdDWKna/QIyXJo7MuTeGF0O+mPhu8ultrmMSynfk57IT/hVHxXo12ulKLoXAlKiUxeYGbGcfd+t&#10;aNpq1xDfl1uPNt+TsAB2jHAA7Cs3UNYt9U8P6qj3Rs5U/wBSrLmSQj39BV0qictRxqXlY8w8U3au&#10;TO8vlNY7bZXKZ3+pA9RXNE3EhZpLh5ZJn+YlTuPvS3cktw6ww+ZKyzlxwTuJ75rX+zwaNYC8vWdt&#10;RuDmGNRjYndj7+lenoVJO9jLgv49Ou41glJaP5n3xBvop7H+VaF5fNrmoJaSyCODaMsTnbxk5H9K&#10;TwVpS65rrZUyQxH98Afm5HH/ANc9qsTaelrfvBZRx3U17ceTAqtt2ngDr2yetZTURRW7K2laDda3&#10;fhrKC5ktBlElQbtuP73PGa7jwJZw6DqyXjKqtGSsryZyvBHyjsc1u6Z4BbR7iKKG/ktZlhD3sUM3&#10;mFpR2AXsR61S8SWkml38d/dT+RGxKpLIfl47YHOT61yTk5aITd9jq1ht5LtZX/frcIPLjibaQf8A&#10;aPf8ax7PVbHTdaNvZ2zCJQRJLJMWVn9OehFZ2peKLfw/Hp8ixG4mlXc8aNtJ5+UZPrWjFozXPhxN&#10;a1SGBY5FLW9tDNiWOYt90nv+Nc8YX3NFFzVmaOqzQ3VwmpX0vlW3C+WBuJYDjanQ/UmtHwz4gzp9&#10;1LFCDeXCNCouGACx54ATt9a8/wBLu7PVNWhsLq9v7cQhmeOYF4vZhirvgy0M/iOZrrVz9ntwWdXy&#10;SSDxgDnkdPStFTlEynFx1XQ6nW2jXS4tV1HUIYZIdqGOWYiRHB5xjr268YqG/FvfM+phRbaase/M&#10;bf6x8ZAHf8aytTvLfXNRv7Q+RAsREkayOHdQBjDcdT6GobrxB/Zej6dc/Y1uBCzKqrHkErwAV98/&#10;hVTdrG8Y8+tzrLTXLp9Igm1pVS02FYlSMu654DuO+OOAOKzZrjWdN1m2v7bUTIrqssM0aBSV6Yxj&#10;GfbH1rK0y88V+IBJFDptvZLGrEXJYLGMjIj+vXnpWcLjxTppe6vNStbY6afLESqGUofvMD0P+TVL&#10;m5dETGCXoejabJcXHhLVBqNvsudOZ2iNwAXmWQ/eAXocmsLQtQuhYM2kxvYXcMJkllnXcZBnbuBH&#10;XnrmqXhuPdrrqs11LaarbGNpHYBQTyCec9fap/iLc6lDoMenWd0J0tUaEPv8oLF7d2yfWuRKUpHV&#10;FxUbCXV1qt1p3meH1F+QXjuLxoVQLJj5uTwT04pnhPSbz+ydYvdZuJDJp8kS3I/1kpSQfeX+Hj0r&#10;A8BaX4l8VSXFtZ3yadaWMX2qVZPk3HO0DPTJ960rG6u9Da8tfs7XMdyNlxKzsGJz3xxn0zWsaTRz&#10;uu+x1Hhu8tINOEun2cQF1MbW3M3+sZDnk46AAdK6rVbJLfTo4YiCoix+PpXE6Q1hBYm5t7K6ntYp&#10;wdsDb3Z8cLtPIq5eeNlk05S2mzpdPlLSHymK7wernqPpimoO90KE2nexz+i6dMviWcz/ALy2uLeW&#10;OULxjjIJ9OQK6y285tESfz0Uou0Db1x6Hpis7SZZHsLq+vNOuppGLxBkXZEo4+6vfB69hWR4h1ee&#10;zSDRrVpHnudvmEnIQ9iAK0q0+fUm9m2j1LwtqIWOJWAmjZBtjHLM/sKva5pNrqkEmo2U6tFINzIm&#10;Uww4I9ua8+07UBpupRKjPLcwRldgJDKxGCfpXdeGLq4YQxxReZBICxV2yZD3H+z9T1rzpUpQ1N6d&#10;SxjtqM+n6rbNAXfzkCzgj5WI7Ctya+imu7eSRmO4+WSvWPuDXP8AjEWdvuksZZJIlm85n6ZY9h6C&#10;s3+1r+4s7XUImikjnnEb7cDynX2rlxMdmjZ76HomiKou40mmaUSM6s3TGfWriWi2k5MbmSIF8F+u&#10;CcgfTNcRZatIt2xMu0upKEjgspzk+hrtFuvOglPyYXbIB9R2P1rnVRrQUb3OP8daFHfzxXhAkns1&#10;RkcA5Eb8HHrtOOK0PCmlfYbiHVN7Ml/GUudq4CTKvBPpnpXWzK1xFboHSPynDEeWGEiEfMpFZkdy&#10;9zql3Yx7VtwPMTy243L2/lXRN3gmW58xdhuLON7iKRXlhfa3I6A/Kc5/Ksewt47Xxa32NHggQmIL&#10;twURuQM98GtK+Uy2MFyoQtExWTtwRz+R5p63IjlhcbZjMwQsOADj/JrnhUcboUtR/imxjnkt3a2E&#10;jsGiDr1JHIH41zemXdvd3L2kjBZiXj+Z8mPA9fwru0t5LmLZK5HzjIUfrXl08EEHi3VbO0jZJFMg&#10;YqeWIxk130Zc6sTJO10aOv6O93Jp915ylYoCsgByZgG7VxXw3trnR9d8U2kETM0V0LqOGQckg7Tg&#10;dMYrt/Ds8F9DceXcO1ym0lGbJUAY6dqfMyaX8Q7O/uo91pJFtZgmPv8ABDDudwqptx0CL5onBeNv&#10;Dv8AYnjT7bBIrR3v+kwFOAM4JX8DW14avpotdLfde4GSo7gjOfpW14j8oRfZ4oxJdW4lSGRv4FfP&#10;ze9cnZw6hbwaRqyxlY48w3m7+AA7c/TvUOrzImpDmasegQzfuoblY8lPlmX+4yt0/I10l+scd+yO&#10;vl7otycdR1xXK2LXMM94Ey4ZQ4wMh2xzW/PeLdHT5rmTyYzGVJIyQcf4157qNt3LguhLewhry23A&#10;ENCxyPT3rj9ab7K5kK4hHHHeuxtd0QDztv2k/lmuZ8TWInuJ7N5Cylm27epFbYablKwTgeNfEjUG&#10;WH/R3LncANvbPrXC3N6Lu0Fm69xgqe/aun+J9jc6Wjqis8Wcq3auFt7954VkVRuX7rGvc9jaJ59d&#10;csj03SZJo7JPtEew7QAM8YH8qqajrMlvua3ZFI6Z5B+tRaTffbNNSHDF+AeP1q3L4bWWNVVzuPI5&#10;H5VlC+zHFcysjKvfETbI5LlQpP8Aq9o/Wr+heJLl3EUkrMp+6D0A9qztd0WZrNbEkGS1cFB3CseR&#10;+B/nWp4a8OG3G0yRPIFLbTzj2FayjBxMnTkmdX9u81VhSTbMQGOe4qysk6BYWxnquOv41irDIZN5&#10;G5weCO1bFkYnljaTPmd+2a55LlRrG73L9qksseNwYdvWo7yFljZHBBAzjvUT+dZqJ1YxxnkH1qf7&#10;Yb3BlfcSnJ6n61dN3ZcmoqzPNPFU8m5lkGQOAa8o8RbftRaM5r2DxhGZZXjjwW6AY615pHob6hql&#10;xazTC2WJDK7kZwNw4x+Nes5pR1Ipxvscng7yDnPpUqLzzXUfEPw3aeHdXFpa3XnfIpZiepIB4/Ou&#10;dlt5obeOdkYJJkKxHDY61MZqSuaOPK7DNqkbgwyO1S2UXnSDOAM49qqbgzY25J9K1dIUB0+XO5iM&#10;+9E3ZBFXZ33wi09V8Tw3BVmMAL4I46V7PJqUTN86tyeGzmuJ8N6MtroCTswSWbARl7etbdl9qgsX&#10;Z1WQqOCRXIrz1MMZFxkkbV6CiREDPOQ2ORW3ZSPdaIP3gzEwkIHXB65+lcNBrF65bzrXEa/KrAYr&#10;qPCd2LqdYtroJAYiPXPQ/niole+pyRep1Gnsm5V3Dkd+jfUUzWPD9rfxboYhFcL90rxn2qjp6yRS&#10;lGBeRDtreWR12lWwepqVKUXodkHoeV6tpu66CSJ5dwjY6YOR3rBm+1W0/m3EPJyN+cgj1r07x54d&#10;bXUjnsp1tLgnEjFflI9fauFkubSzWTTNRhaaWFjGZAfl47iu6lU5kW42ZHZqJdN89uUaUrgnncBX&#10;P6nARqG4Jt57V09ssUOg2wh3C3kuZdpI5BwODWdrASQI6gHaMZFWtRNmKRtk2963vDV5Jaz/ALt+&#10;WUgg9MVitw26rlsdxwvB6Z9K6YHNM6FZ4zdxSSruQMCwH1r1/wAC61oi3SWsdxgMoxn+FjXh0e6N&#10;c59jXceA9OW7UzqUMoJwpOCMd60kmzOJ7F4i1C2htWCN06g/Tmuf8PEwj5TJJFuzk87c8jHtXDat&#10;qd7cajKy3IkFtgPH/eB4yR7V2XhaZ5NPjEhAYxkbfQj0rwMwm+dRPawNNqm5M4/V2uI9Rnl8stEZ&#10;SdwPGM9cVDEyuRgbSelal4yuWWReMnIrCvI2tZmaKXMTD/Vnqp9jWaloZt6k8vmM2HG3HpSx4UK2&#10;AM1CCbpA8e4sOCB3qwdO1J4FaOPzBxwFyB7D3rSC5hXKV6JpWEtqUdl/hJ61f0y3vJYGuPJzGvDY&#10;PQ/StTRLO2jaRdQheMbSCz4UD6E964zxP4+tE1CO1tTJBZ26sgSNfncg9Ce+fWtvZ6GVSuoaLc6a&#10;4khsYWbUJXQAAiJf9Y4PdR3/ABq1HDoTQRyW9y7S3UXmQRSYEi4+9uHrXid9r2v654pTVdJhumMU&#10;QScxkmPjoD25FZl/408XaTcyRqRCWcuWaJTLGp6qG6gGqVCVtDH2tR6nqfjvwta63Abe4nlQgZja&#10;J/lB9/WvHPHPwxutD0n+0rG+a9YMqvGsZV8k9vWvQvhh41fXdRk03UBIHI3RPLjO3+7kdTXe6to3&#10;2yCW0uIHaOQbcDIbPYj3qYynSlY2i7r3kfOXg/xbp3hTwvexwWpuNVuLgeakyEKqL754ORjpmsWX&#10;x5fTSTMsrW8WDshQ/u1BPIAqb4veF7rw/rb+YwnidcpIOHP+8P73v3rz5WViAFYGvRjCM1c5Zw95&#10;nR6j4u1W/mE32+YSLnb/ALP0rsYNRng+HoNogLzsRM8pGWlwcsPVQP1rh/DnhTXdWUXWnaVd3EAz&#10;iSOMkGvZb34dDR/CWh29xqhe7vGZpIfLEiRFiACcHIODzmiVOBqsO1G5D8BtI1bVLe7uY5JDZWUJ&#10;eXYwIXr+K8/nXrHhXRtN0G3g/tbUIra5uovtUUjtvLHOFjIwSuD+dZ/gHw4vw98PNBb60skGpMxl&#10;SOHa0u3qhPPy9vXmn3uh+IvEE9rc2umWuixXqFpnYkbIx0G7qTXLUSb900nO3uxOtu/E2g6dDBca&#10;mZrm4MuAu3akTY5Uf7J9a565vJDqVxdaZtNoIi6Qq5k3L14zyNvSreh+G9B1iZ9POvRXXklneN3I&#10;jHHQA8k8c9jWlPbvst2hk06O4hQxw+RFsDID97PXPrWco6WMuVdXc4uy1rWNbR9Jj863SOUFrpU+&#10;ZcnIBx1PaugSxk01v7Wk33GoQDbiYEJtPc1sXF7FapNDBYyR3MoV3liA2Ejr7k/WrunatdadDPcO&#10;4SGYK6QzqD55HLHd2HpU8sb6EppbIoQ6o1xpjPJGRAuVQO4ZUAPP4ela9hqF99kNgLhJDIgaEKuC&#10;v97OO2KxL3UNN0vVI5ZYUWG8UNHFIuwBicjI75/KrXheVptSmm06Mw3KsBAyAkKncHtznGKlKzHe&#10;L0NO21TS5rl7HV9kb4zmOLdnsMk8CuZ8Q+HtHt7oLZ6Ro2ozGYfv5E4jBGWjYjkiukuJl0u9/wBI&#10;jEcUgO0BQzl2647dau2X2eWSVdSuLYmGLdtSAMyD1OP1q4MPaWW5ymmTQ3t15vlxJFygixuiKjg4&#10;zxWj/aaW8wmtbW2lKvtw6bFQAfdAHQVHqy6LdqLaz1N7ZkkSS3/d4R2B5X6f1rWtk06RdurR+XcR&#10;SCKTB5OejBfSovZ6Mnni9TD1jRbDW9Njutas7S4lmBaQxjDxoD8oz2HtVG88N2t1GfsEGwqv3ETC&#10;sBW9pfk6fZSTLLNNFJMyq2MYYHhRViIw+VKn2mWLzyIz8nPuTT5m92Upv5HmllfiwvZLeCKS4QcS&#10;EjBjP+FNupFmu/tKxlGzyDXqknh+zntpZLeSJZ1X5pGARSB/Oueu/BkjKJntzMbjndFIFKAjrg9q&#10;duxfuvqcn5kkcPn2rKJF/hIyD9avafrsTWzG7AhkToP730qvrvhjVtFvY47cyXEUygq68EH3HpUs&#10;mntJam3uYFWb+IEc59s1EqfcpK+qGHUJ7+cLCDImMk47fWt7TLaKRdzKVYVR0i1+xxBFUHj0xitz&#10;TYbu6BkgtpGVCFdscA1m42+EIxsaFozxx7OvPGamn/eRFeQaqZuoZCJICGU8qe9TRXlpeOrQuquT&#10;hoi3zRnp81Zqm2ErGfqWk219FmQbZFBCsOory3xn8O7qRXurcmZB95MHI9/evaTbb7prdWDNH99l&#10;5VR7mqV9cQWs5t2mDk5xs5DAdeauPNEh8nU+MvE0aWGotbmEo69QwrpPhfqbRXj/ADhQi8g9D9a9&#10;p+IXwz0zxVEbizX7Ne4LA/wvXl8Hw517QtQElwiG2OMyQvk/iK7lUjOFgoxlGR31neyMRNA2R/Eu&#10;c1o29+TkTKy9c8dBXJ6VNFb6nHDvcKeDxxXcNBC+1tmRjg5rgqJI6UVGhkkZZra4HHKnPX61PZ6m&#10;Lkm3mUbl4JUdSPelMMNk4jDOyHkE9qPsRaUlUyuc/L6VCV0CjqRwOVucbvlBO0dRiuhtmQxDc3IG&#10;fpWJDpDrIWVvXjpU8pFrFlpANuM1n7O7K2Wo7xNMDpsoRskDrXma3hkcxzAui9CK9F0+CPVIpWEi&#10;wpnaCzfKx9M1D/wr+wS3lubvWIrQFvlQruKnuWA5xXbRoNLU4pqKleTOW0jUo4pMJGM98DnFb39o&#10;tNKqiNkFaEmheGLe1U2Nrd3N4owWt7nMbYPJXI6H35rYutG0WbSUGnmVdVUr+6L4AH+171pOinsJ&#10;zg+pzL3QilVmmdUHXmuo0uE31sWjYEhc7i2AR9a4zxParaKP7RdbeXlgrjqO5GKIvEsFt4a+y6Hq&#10;cEzXBAdXjJZT6e49+Kzhh2yfaLW250Wv6LqU2iTy6ckdzKW8rywfmLH2714XdfC/WdZ1K6tbRVW5&#10;t18yeKWYgAnjI3cZ9q968ExxtNG1zDPpcsIDSF3Zg7f3kXPANdHd3djb3pvtMaR5pBtuJHhUq6ej&#10;Keo9xXZRlCktiZcqleR8mp8L9ZtY3m1BVtreNtr3BUtHGf8Aaxzj867jR/A+h6d4LXUdc+z3bCYM&#10;wtJASy54IYjj6d69h8SzRTWUeoXCiGxyQz+VuAZT0xnA/GuT1y9sdc0qazsfDl41tEgZ57ay2xiQ&#10;dHIQ8g1q8U5aRD2r5WorUu6AF0TTba20rULbUNLmIPmI3zqh5AYAc46deKx/FfhzVtT1jNtNBFCQ&#10;dssbrnd3U/hXO2OoalB5lrbwyyyMARCqEeWf7+R7+1aNwPEuoWMhvlFrcRMPMcQbC4xw3HWufmlz&#10;XZlLmb5h9pYXXhW//dTwvaSKfMF0ymSM9wu3qD6Gr2l+IdF04ahH50eZdoXHyhPfb1BzWNY2NpLa&#10;3OoWN1IskCATLNEhIOeSoJ5B9ccVz+oae2r3cqW9vYyLbr5yyg7HZR1G71os5PcOaUnY7XTLnVZt&#10;QlnsdMtbqUR+Y0kNtuaVAe4H3vxGa0JtE0G80xtYm060MkpzJFHI0LRP/dZD/PHFef2WqTXkkNt4&#10;W+2RX8AL8TEyxr/EVIwW/Lp2rXSbW7xvtGpa017crlX+0N+9A9m6n8aiV4oqz5bIxfFWh30MAuod&#10;QljiP+sslY/IB1wRwQR3FHws1iGBJmttS1GCeNzHFF5o8uZf7pycg+xH41leJria2snnjvJJTzmP&#10;eR8vtxg/nXnMOorp2sxapDDFvVt2Op/DNawTlDUmndPU+nbW/k1yExaVdrbXcfzSwXURXgdeO5qi&#10;LzxBHqLsy2rWOz5ijvkDuSoBry2HxtZ3GpLPd6oljFMm5Johvfd/dZexrtj4wtm0uzjt9QFpsKkX&#10;1qpZ8nuR1Hv2rHkcd0aci3RJq+qaRY6msMOoR2czpujZnIYn2YqVI9jVvw618zb21QF5W+62Gjb3&#10;UrwM1Q1BbjXrg28im9i25SWa32h/Uq/TPtUVj4cv9OgGleXd6aZ8yR6hIC0A9FynerVO63Lpwsm2&#10;XtdvpLPUx/acMwWNwTBuB870x7e4q7Jrwur759OW0YgKkUZyACOjNXP3tjq8muJcG6bUW8tleEKZ&#10;VBA5AXHy59fWm+C7bR764vFv5rfT7tJCTCJ/nPuVPf1xRKlpoCgpHL/Ey+stL11LdLeW1keMAx2N&#10;wUKt/tKeDmr3haXxvql4umbJLK2eLcsNyPI85QOofvUOv6f4Ym8Sztr+oS3ccTDy7jT5Y2YAdAQS&#10;MfjVyHxokWtWlhqV9e3UUcXlacZbZX+X+47ZAwfbNdULKNh0FFR13Luq6tp9r4YnsriwZL61J8wI&#10;RIZD/tH+HFQ6H49t9TsLeLVIPLjXCRxjLkN6g9ax9ek8P6lNNGbmTR71m8oJszHK3YBh/WrPhmyk&#10;8Kad/al4GikMm1IJLUyeb6FHHCn2rSMY7scHK7cjvG1OG5sXt7bTbuK8LBlEDj96B7NjcPY81saB&#10;rwsRKi2iQ+VGS0USAvE3rtPH4Vy1r40i1G2u9Mja9uLuOPzpLK5jMbbO4Epww/Cq+pazb6S9vcTQ&#10;SWtq6AELuYD2Y9/rWbRo5WTO2jh0/WbQarrmjWsK3A2/aSBEkwHTPPDUaZo3h23ErR3c0MUgyixS&#10;eZGp9sHI/CvPH8e6KbGezs9fu4omBL2JtllWRvUb+B9RV3w14s0f+zo7fZHZX5BDLJAXSRfqOAfr&#10;Td2iYz10O3itJrdC0F41wC255CDg+jcd6y5fEeralFfRrawnyiEaSI8vj+8D0PFYw17UdIuHnsLN&#10;BZuOGclos98L1z7VrwyXFpatrF5Y2VxaXaEFrVcBgeoIHRvY1Nu5Su9WP0vVNW1CX7O23T2SIgCd&#10;WZZG9MjofQc1q+Hbe8uLIxXGoRXRim/fpxGUH+6PX8KyvD1poupiW3F7FeRRKXiYysr27norr+ma&#10;z4NYv7a82QQ2ktzbMftSvKBNJHnGOcb/AKCh26D50rR7m3dG3hlms7ST9477trrlFPpkf1qHXdNh&#10;uNLjEM8EMiqPMVm498UTz6TsLXEn2aWdt0UlqxGFPY55zVK3ESweSsryNztlJBYe7Go9nrcnRqxD&#10;rXiPRLCGG0ngsJLvePMV0O7OO3OcEVAmreDW/wCJhG13bJAoZrb7DKm855AkIxj3FS/8IvDYSPa6&#10;TZWkk14D5k8kG6UDHQF+Qa4zWfEk+l6XJp+oPJqxtv3VvE+Qluc/3h94exoVPmOdQ7bFL4oeOLbX&#10;mWLT9Nms7ROAWPLn1NeYy5mkb5izdl7V0mns2taqkWosIxMThjwo4zj+lZ+qWC2M0kMKbD3DDn61&#10;0waXulyvJadDAa3O7bISuOuBWz4avta02Zv7IkuEVx88QG5ZR7r3qtpGmX2satFp9nE8sjHkKM7R&#10;3JrurrSNR8HanNb6LePfXDR4DoinaCOeKcmtjCS5tDX8FeE01m0vNc8Z6heWKxyDy4oh8z98FR90&#10;fjXY6JrHhFdRW20Pw1YT3yDKXV1Dl0I9s814vd6lqtsS19eyB5PvwpIRnHqBxWn4R07UdQhlvG1Z&#10;NPiUcRq+JJx6LjmuWcZa62Jakla+p65qMGn6/euLjT5NS1BcZiDKqxn6Djb+tVbux8R2cTxrpdpB&#10;HHGQIUUrG3Pt1PsK57RtW03Tb2L7HayrqBXbLdSTKFA74PUn612mm6hp8emx3l9fyghiiKH3Ozeq&#10;44rlbktGaKbUrSRxMtneabLawzwRMly2d4tnVEJ69SDwfwqtqFp4hvNQOnQ7oHB3jKkgH2HTpXce&#10;I9VVdNeO1WS8uFBZpXIb5fTHUEcVw+ma9cXN7Nca4s2Y49tuzSZEZPRQB7961Uk1exU43XNY25be&#10;aHw+80ozJCmJWY7mLD3rzWe9uNY1uPzLq0t2XEbvPEdijuTXZ+GYNSumnsZ4ZTb3mWMjNkIewP1r&#10;idW0u7sdUnguLW5lY/KqpESHx606K1Zuot0Wo7o9M0m5h8l9IS8tZhtESbbYu8nHXPcfWp7p7rT9&#10;Kgt5hl2Lx5LBkU/0+leeado3jEWZvtM1Ca0gWLLSQ5DMhPIAAyfevVtGs7P+xrKCUvPIVP8ApLLs&#10;G4jsh71hWg4u9zGhF05JM8ztbTwvaeJrW81HUJJriSYbba0t3LI3rnptFekw6ZYRajHdyeKLZ/MG&#10;IbeFznGeGJ/pxXnvjHQVXUPtGm295PcxT7mlQHA59e/0pfBJtdL8bXC6u4tkllXyE27mlYnkY7Vd&#10;Vc0eZMurCUW59DtNT1O8sfiEmJYX0/zMXBljEocHGAOODntXd6zotpd3onsrSOyl+WRmljyrDGAQ&#10;O30rnfFVxHfXzfYdMhDWu1pBG6oQDj5iOrj+VWbuK3vnnb7TLNtULtWY43D19MVyua5U0aN/vOZP&#10;dHMeJdNvrR3itFjknkbcryRr5ap/tFuFPt1rkvETa54ZkWSa8W4DIJF8k4jyf4ScdPavZILO5Onr&#10;9jneVsBirLwjevPX61574+0e6livmvLndAh3Js+YsfQDqfrXXhsSp6M0UFLdHDx6E3iwTXdijNdj&#10;DmFFwMdz+FdN8L/CWo39lqHhrVJBbWdxKs9sAcvvHDbc8CovhzNeeHBLcQ6ZNbpL0mmLMzE9sdMV&#10;3Xh+1uIfEltrnkSKkrfOhBJ3d/oKuvX5dCFGTWq1Wx5f8UvCt14McR2+pTTxEZDBsYPpx3riIdW1&#10;C91KCS4lO/Plls8njjJr6U+Kmk6PdahNNqEctyiIJzBnA2kdc14F4gt7fUNSDeG9NECRHc8xzgsD&#10;90A1tQrxrU9TfFUU0nHqew+KvtHin4S6Pq+Ig8EPky7CWbcnDZJ7/wCNeQpqF2ZFsZ5SihgIzjIH&#10;tmvUPBGmeKl8NRGKzluLF74zQQbfmmEgxI232NUU8AajpesX9zcLbwKkg8mechiR3AXnn3rKjJQu&#10;mZRi5UFF7on8N7v7Lth50ihGJKOmZAvdjt6A1a8SazNJYLZnzyjttZ7dQrvjoqk9ue3Nd/p2k250&#10;D7BHKG8yELNJwHdiOMnr+Fc74o8M6n/whO1B5NzayBjsxkkdGz2rkp106li6VNOJzxtby30EXkF0&#10;++P5ZFPWPHVTn2pukaLqer2L3AuLiW2dckBCokH95T7Vv/DzRriLQ7uz1O8uGvZW3RHGWJPJyTwO&#10;Koy2Or2nig6bEboWZify3s3VGkY8lWJ4I+nNb/WFdoz9nLk80dJoN7b+H7PTdOsY7OWJZlRpkjxK&#10;rP3cdj/Oux8O6db62t5MQVNu7JIkhI3Op9O9cJpCw3ECaZGh+1LteLbg5cHOGPf0Fd3bPcaXqiXT&#10;StFFPhplaMj5m6oe3HauCpUcpBCFlpuGp+G7G+ayl+wRwS2/zRTjIDMe/p+FOtNNmufDl3ZyQBTF&#10;uVVx98E9veu0vWj/ALIVY2X7PtMgwON1Y+g/6RfvdFnEz4VwOBwOGqOduJ0NqykfPPivw8smttp8&#10;jPA0RH2ZHOUYNx8x9R/Wub13wvHaaTp+oKSx8zZJEh5MgPJwe386+mPFGi2G6LfbxSyO+5WdeevJ&#10;z6Vm+JNAt9YtRCbeOGFW3IQo+U8dPyrpjiHZFS5HLU8R1XTdTtdPtprO6+1S8brYDoPSpPENnqsl&#10;lsMMkDMQyI8Z6Y9a799HXT9XhZVRrcsYmI/1gxyXA9gP1rqYoYb26RreWQoycO33m989BWTqpPVH&#10;PpGSVj550W91jT7mV7mOdJbjCLHKpQf7xz2xT/HGqSwy21vZwTRkIJJWl+UOx9FH8GO5rU/aDj1Z&#10;vFcKyvtRYxsG/OAO+R3rJ8N6Tret3+kDXHgmtp45PJVsB9qDOGI5J4OAa7VCNlNDlS9nLbRmMmqa&#10;XDEn2a33Slj5mEPA/uoOxz1P5Vk3N5Lqmrz6xrMDQwupWOOIYWPH3Rg9Ksay9vqHiMjSbc2cSuVW&#10;EylnYD19uOlYd7Ld3l88bR52sW2Knf6fyFdMUTJNHZyRrN4dtl0y+u4Vkfy7huFVlxlVyOT3rR0X&#10;wm+pnTLxdUtILViJFaQEMvPIx+HBPWoLCz0TQfDKtNfJeeIbyPcYosFbSP8AhBI6ufQdKj8LazfL&#10;FLZ+St27bi42fN9M1zVL2dhNvk0PVYb+Bb1ksoopLo5DrbHdvUDhyfX2rm/FPh++1rUIp7O7j81Y&#10;8sZzlP8Adz0Bqx4diM0qNZxG181SfNUEkNjkZ9+lXY7hvsgg1JVSc5ItokyNo55P96uKN4u44JpX&#10;scl4y0Ky0LU7O5ufs+pS3EaNsMpLQnvgDp7Z6102l3lxN4YhLW6W1s07RMjsMhV5BJ9z/OptWi0n&#10;ULK3uCY4SkgaRIQBJwej7hk9sV0ehabpdx4VkWaNriF5HctLIHXcR0PsMVrOcdLmnOro8+8LR6Wm&#10;s3F+80FuLn90IkjaTameQD2c9c9OgrQ13RPApnmvrfxB4n0i1iYBYjo5LMD1JO/9TXWeHPCel6pc&#10;/atP1SzEsQaa3JjZ1yP4FGMZ+tbfh6LRbPUgskVpHcXkT5Eyb8uOqjPBrSNbl1F7VXep5rolh4Xs&#10;7gHS77WrmVzsSe5VDFLIec56kD+dY14bq503VNLjvJbtIJ1uAEAjLIfvFSenOa7TxfYxWFs+p2A2&#10;NOUDWwiJWONScMMdCcmuW8PWt7Brk8Nwv2jT7tmhVinCsV3YXHXp3q5e+rmy0jeJZ+HermQXFtqF&#10;iGhkIjLtckugOQCR0I/Cszxys9k0OlTWq2f2RCrBZPM+0Z5Az0UAemea6cWll4WWPW7LUrF5Mjdb&#10;ysrFx3Ru2cdutWfFa6DraWEyWX2jzY/OQbWXJJ5BI9OlCqculjnUPeabOcs9SXVPB41CFFGraVIi&#10;v5Z5C5HzNjqMV2viXSbK8iSSYzOJMXSLHglwRnB3cYBzx1qp4M0+30nWdsel6TdvqK7LuOeV1a2h&#10;6hVCnBJHPzdBzXQeKLeK+0BTaQRQpYs0Mcfm7029VYsexFc7ShUumaUUtmeVJ4nsdPstR+1W0L38&#10;xCm7N1tkiQNhVWL+JvWtVp4nLxreRvsthKJN+1kYEZcE8FjjGPStzVNM8Kz+Gnm0ixjsNZnUfaPs&#10;4EmxQeoL5we/HPao/h9oOkyo0GuahZ5hm8x5SnkllPQE9zxXa4JpNHPN9VsY3hrUZGviJPPnR/mW&#10;OPPT0GOtal7r7Irw26yA207RRESA75HXK5/Ac9ar3w0GfVr+6ZzcKAY41WNwIlB6qVwCfpU81rar&#10;pVx9hjiRi8UhlZd2F5yR/tY/nXLOcOblRavfluPupLPV/DmnXk90N0okguZoXbeki8ldoPAIx9RW&#10;ZoUd5beItP8AKmEMBlHn2pIImiJ4x79+fSpfBzaXNo8vh8ykysJPLMsRWVZOSDv6MCOAeoq54I0d&#10;byPTLySSeOW2Ajbe5LSbSQu76VrD3UxK7jZm9cq8Ou3uoWcbnTrk7oJZOMsOCm4Va8N3890GvIy0&#10;aRyHcecrjtgdu1bPinR7fyNDljcSBZVM1xaS5V3VsjcnTP154pkscxvHtYW3QXTFy6RBCSD90L6e&#10;9TUlGULMv2bvc3NW0y3v9FmfzEQT4e3PueSM/pXm9strbXl3prO8AnjLQs3AjkHqK9D0d/tunNpk&#10;uWe2dlIUcrkcEA9uleSfEKd5LiSSVY99uVjkeNuZMfx+2a8lrmujqjJuOp04ufsywwsRthYElm7e&#10;v411Oj6g0wkto2j5jYIG5yByM+1eVy60lxGWTDqYBHIWbk46MffHYU7T9Zmnuo5LXLoEVWG7G8jr&#10;x71xui7j5tLntvhjWFubN7eRs/vAsrZ4Hbg0arcpY+JGjk2RrtLMEXBK9D+PfNea6N4iKS3cbEBG&#10;lVvKAGEB7g+xrpdZ1vL2M9wytOf3bnOdi4xk0o82sXsCaZ0OnSrf/aoY9yyoCApPXB4/HFGj6hBI&#10;WtoZMTNgpu5yR1rnvBrGa+guPPaMsHZs8fOuQB+Ix+dWbLUILZJrqFPJlRiVdk+8xPzJ9B2rCasW&#10;lzI9SsJPmbyeCwGQw7+1ct4ghsE8XRyfZlLXUEjNchseXheR61Ys/EMQubWOMlmcYlZhgZI7e9Xd&#10;Wt4GkW4EYYlSAufUYIrTD1rSDbQ8q8IXk6eLxZWtuxguDKrSbCvI6HHXArp52vZtSisvJXzPPjRd&#10;3Pyk/MTn6VYMNmfEOiy+TJbzJK9sVBOc4wM+x9TWxqelyrrB+zy4E4jU56hVPT2Nd1WopyuiUktj&#10;ItHhv9cka9c/uneGRGXaQ275T9B/KpbrSXt7a+06UgR3B+Vtu5UB/un6/wA6ikEv/CVlGjEEVzCV&#10;kkY5ZJ/4SfYgVZlvgLBre4YlwQFbPHHr+VctTRlK4uh3C/YIVk+/AvlBh03KOakn23Gih2Qn7M5w&#10;F9ainjW3vQ6qPIuFFxGQeN3daLcurXcZcKswyB7Vwyvz2GlZm9psP2qwtpo2JUE+Zu+mfzqhr1vJ&#10;b63BfW6qqg5IK53cUeGrkx2EqyyHy43VumMZ4ravxG0mWwyBSVJranPl1G9dDzP4s6PY+IvCkl0u&#10;2K4jk/eJGvDZ649BXy1fQrpd8Y13KN3KMMHHavtySwt7yxDSQqoXLN9O4rzfxt8N/DGpXyX91JLE&#10;8koESxkfP7c9cV7uFxkZLlkYVqXNHVnj3g6bUDbteRiM26sA8X8RFbGo67NZMVQO8Un8JXJX/Cux&#10;Hwxj0Nr69tdRAs2hZpYpOcd+CPpwKy5dBkufC0skEB3wuJ/LYfvmVhjH09q25ouXkc31e0dzmrjV&#10;DqGoxXQYHnZIcY7YJqzpd5fIWuS+9ImKM+PwrPs9H1C2vmk+yzfZbtDGGK8JIORn8eK3rbS5Lbwt&#10;d3OyfayK8ikfNDIOCCPqKidk9Bqm76l7SrwTXMwGcngDHQ98Vdtrhxdwnbkb89e1Y3hyNnnt54eD&#10;IiuxK9T0PFdZPb2+m/YpItSjhfe6u88RCHjO3uPzrOT1sVCD6mdda3a7DBdgLbtl1f8A55n1/wAa&#10;pW83lXrxRzpJE8YnjkVvlZO5H0NbLabHqHmaa0IikKGWO9tdk1scHJUg8qSPwp0FhfT6JqUeq3K6&#10;jpGAllLFbJDNaE9QQoHpyDwa0iuRaCcObqc34nheTTZr5YUL2YDA+u88U+10Cwttfv7y4QPawOjT&#10;sydQwDbfpniusk0pG0W2024UTzII908f/LdFIYZH96qnjeKazuNTtJopMahNE6tGRygHJPp7V01G&#10;5LQcPdPJfjTpzt4xuZlSMRPaxzQKnAy3b/PpXJeNAIba20qOFT9hgQST7jncw3EAdO/6V7Z4l8O2&#10;99fW8M32kzfZCqxkKVZVcd/XnP0rxn4k7l1eeKNSyPMXLjocDCge2BmnRk7qJrJcy5jlLUSby0QO&#10;5V6+1dX4FsTqGo2aybQhfLhu5qDwsLeXQ9UsZ93nDZPAoxyM4cf1rqvAsdnBq9su1kTcB6nPvWle&#10;futE0YrmR6f4hhex0rTltgCq5zg5/Smwfa7qEbCQgHykDirMsrX80907I1vbr5cSADGT94jHUdPy&#10;rU0e9s44lt49hQDnjp+NclGdlYwxij7S7Eit1bTD5yfcGSpHSsy6uVtLm1khkMUkYBIBwCc5FdLe&#10;zhLF5Vi8wkEADqa8sjub3UdckEtvJGIX24kQqfwFbqPNqc8V0SPZPtSpd/aNu5ZwJOO2Rk1tW8sN&#10;zDujbnGPpXM6bG13oFncNxJEWhcfqDWvb2brbCSFjHIOSOu8+9Zct2dSp2WhctbhUu1hcHd/CD0P&#10;0Ncv4u8KwLJJqaOoiI/eqV+77+9dZp0vTzduT1HpV2WK3u7eSGTBR1KkUKTiyo6HlF/DbDwlBGuC&#10;BczOGB6YUVxejXFxcT3MUkjSRYwFwDtPUH6V6XqOk29tpptgyi2TzmznpnGRXlHhYXVv4tuFbIty&#10;rq0LDkfLkEe1ddKommZ1YN7FubGcfnSQ+YkoZSR+FWJ7eSRpiuMxjcfpT4lDqN2ciu2EtDnki3HO&#10;8iAMOcV1/h3WnsbFtsahkjbaw4JJrjYU2gNn8K1J7gw6VMwTgLyc9Ca26amHLrZEnhi4uLibU9U3&#10;/u1kEbI38ZJ5I9CP1r2XQ5redLWVTtlZQrcfKe34V4j4LS4TQ9SjmULFLPGW804U+6n2FexeGZB9&#10;qRF9jg8qw7H618vjpXqn0uGhajYxbyKSO/mhjKSKkjA46daiXTBqFwilWC5+YhscVV1Odk1S82n5&#10;nlY/Tms6fxJJpiM0kjptwMAcyewrSEXpoeXOVm2dDq8WnwafcX9jqlskkWY2WJfmjGMbuepp3g/W&#10;7y305tPt/PmLfOJvK+Uj1+tc83xA0PUrG5nj0+1tJkfy2hZACwPet77fPBbw3FitreBoiwSJ9phw&#10;vIyO/bBrqSOZzvuXblJrzw8+lTwJPJK5kkZu4JyFBNeO+Jfhfr0uq/aNNuJLp5ZSsS2+Rtz/AHs9&#10;BXbWHi7+1ETQbadLKZY2nM8yMRE65+TI9qt6iNSuNIbUNI1OFbmEFpy77TI5Hy7B3x1raE+VgpOL&#10;2Oc+FXgbWPCOu3R1LUJDaTLsubUOAXYcgke3qPWrniTwfZ3Mk80kJij1AklzzsA4Ax7Vz2hajr2m&#10;7ru91BbqZyZ5ork7ZEPuPQ16RpPj/RL7T45rcz3eoSwYW1tYMbCR820EcnHel7SXNqXztu9vuOC+&#10;HXw+/sfxH9oupUnZQ/kxwv8Afx93nvnrx0rtG1S8Ovy2ab2sbeYbFLfvOByGP1qCCS/82Ocq1tYw&#10;t5oWOPMz7h8v0H0qtps2rPcxXWnyW0SoW83aqmSN85w2ep9aib52Oc+Z6nO/Hjwre+KrvRpra1dL&#10;u9vPskbnGzBU7V46cjvXkE3wp1iz0K/1C7ieG4sp9htGhJkYZwSD0r6F0K81STVkbxBJPJbmQsk5&#10;2qm7aTtAHRhWj9o026gF1DrBuC0yrGiENuXnd5vofTFdEKzjGyHGaS2PNfg3o+vabph/su3e+0+3&#10;uHQSmRYlGQCQQecgk16TrusBLyfTGsNGliEPnNc2coLdBvUjs3fFZ4DznfotjbvpvnYuoVkw0T/8&#10;9eOex68Vc0hLUXk5W1trq5RvMnjeIALnjch75HasJScncc5cw7TrrTdUN4mlvJdagzJJFbhfljQL&#10;0Hbn+dZWmyeNb3UZn1bTfsdo6tFHMGMskZA6qg7Y71a8Uw3cWi20llZ3Btbm5Uxy28aoygtjGR/d&#10;9DyKZc6nrVrJcaffRxnRo5D5UlrcgXLD157eoNbQStqYtJMm1K401YtMj1rTfs6zqqtPEhjkkcdC&#10;e+T+Vda/9npp1lZ2cMNwwkAbKgOE9j3NeM+P/GUcDppenaQ7sWRUnF2ZmUHngHgk+3oa3PBXjCx0&#10;TREk1q80+TUreQtE81yVkA/u46N9DyKzmmnclT03PQZYtOtRJLsaadS48uOUHAx0NYyeKL6whkhW&#10;wjvA/wAmVkGQD1wh6+lcvD4sttcvEubUeTBdMcgIURyOpX+9RfOtrrena01z5MP+reOIgsgPfB75&#10;rJSvKwrt/EdhcX+m+J9Ls4tTWaN2Pyh4/lBT7oJxx7etTS2N1YzbdNllZLhNsm35GC9h7VjXV3ba&#10;npkzEGeVwJFktTvIUHhsA4UnvnkVAviYpcQ6bb3Eq3kqhkZ4z0X+Ik/lzUzqaWKvpoXp9Z1e1tb3&#10;RbiVC8eGtHCnBOM8t7c1RsNQhEq30V3G9xLb/wCkwhcHcONzEcEHrWrbvDfW9xZ6pcQ3sUa7pBD1&#10;fjPHqRzXm/i3w9HptnaXvhmaa8kUqDmQjO5uFbHBGD0p0lzPRi5EzoNfsbG31OwltTFd7WxqESz8&#10;Ih6bGHb681ctbme2uxJFZC7LlnVJnMcrHGB8xPTb+HFeZ+Ibjxzpyour2RtxO3+jyqoSUFTjAI64&#10;962vFGm61pen6Rf396IU2B3eXdkOW7gfw9/rVVKTsWoTW53nh/Xo44DIbOV4oXzskfhN2e/f6itU&#10;ah9l1ETLJEI3UeVF975j0zWBBNZGzs7qSOOQxxtG8atkHd1cH8iM+tJN9nurmFtNtbmO6gYh43cM&#10;m0ciUHvWNlsgkkzpbPW57trjSb662TwswRn+VIm65YD2rQ1WeP7FbT3UiuvlszgNhT/dwf6Vwv8A&#10;wl1q2uzwyQwzWcgDySFcOGHB+oNbd3JZPo6wNfiaKRz5cUZBI7jPf8qb0diHsdRoM32q1S4htvLg&#10;UYZ2fDH0+U84960dXSw2ST3FnD9qVC4jPzsR6A9D9OtchpTanNAzGR9NVOGaaI4YY659DTNIkk1B&#10;GuJLhAkgLQrvJK4OM/mKtuSSuXytLQ6OJND8i1kvNsLsu6dEbayk9FANU57rT7azk1i6ligtLe52&#10;s5kIcL24zzWVqmiX95p8kkt/byXYdTBsJ3AY5DZrzfx/oeszauLa8s9UWFVPmqkRZASMggDr+NUk&#10;2T77ejPWI9dtZ9XN5Y3Cz2bsSkkfzENwQQT29iKctqXvpL7bbRXMkhLAt97d1PHQ14ZpOpS6P4Sn&#10;uDrl1ahcS+Stpkoc7SGJHXA6Cm+CPF019q72kF+968z5t0aTyyw75z/Kk4SWwNSjI9sks9ctb67W&#10;SF/s7rtd4eVBPTnuazbF7SK0RWgLkO8UUwDYdO4IP865+x8ZeINES40/U7ZL7M/ySK+4RJ3BPTI9&#10;K2LDWptbFi1nPEEd2DPKnyomOenf6VDTRV/I3rq6j03SYdQurrEcYXYCd2F9D6VlXeuadfQzXlrD&#10;C+w46/IUP9atT6RLLY3en2Esksd38twN2fMH+yG4FU5PCVvp+nx6Votw32kKGDGLIJA6Ejofan7N&#10;2uDi5dTLt9D0LWpHudNkaO4jyXUt+79zu9c9q19P0LZbjfNvIPfoKTwb4d1ax86TVYVlmdvl+zEK&#10;GJ7lSeK2oFu2D7dPkghViqszbi2Ov61E4SaNbuOlyqunWxUrLGGU9atwafp6hSkqoBwc/wANXLKG&#10;TzfngLkc7Dxu9uayLlpIVkv9SthZ2ZyIMSBiT23Y6itaVHTUmVdxLmp2NivmmG785YyA7RKW2Z9R&#10;1rldY8V+DLPVBYpDPcpwstwxCmL1+Vulcz438W6rqviqy02K+Fjdz7QUtSY/Mx0wx9RXP/EzwV4m&#10;s9TkuJ7cvAbfzPN3q53ejYrojh3e5zc9Wqr3sj0N9f1pYJV8M2qPpGdjmSJXDA9Cvv71mXGtwyai&#10;1vqlzBLdWhACwxg7geMM3TI9K4vwpqOt6bpTWmpaKBYLaeY1s0swWfdwGY4wh/HFUbHTb/T57R4p&#10;7bU45pRIlvbXR3R5PT5h1A45zmqdF31KdCV9T0nULzWIYGuFthDmIhIYR8jAdDx0rQ0yPVE8PC61&#10;LTXE80YZZBKpMvptIznjseazb3WNL0aK3TVvt5nnYPFGwBmQHthcAjrxSw6lZ2HiKIrqF08Uh3xJ&#10;Jpzxsp/hJAHX3pRhYl8quQa34d1rxdZC4tbGS1MWQFuIyikEYOKg8EfD6DQLyLW5tStXuoGxIkxK&#10;Rrn+EtyDW1r+qeJBEHOoPKCSEhtzsfB7FeK5Wx0e/wBa0K7v5LyS3cswYytwMH7pUH9SMVftHayI&#10;hPlb5EWPihrGqJqttqC29rNaW/yS/ZI9rLnvzkEVi6hrd7ahpd0cdrFEHy1obaZ4255wSGx2Nbel&#10;atY2+mw2kNvK9zIfLnimQFUb138jB/Cquq32oaa72vkwLa7yREcSFB1KgHPGfQ4rC/MthKPTdmTa&#10;XOnxQ2rw6+txDf5D25uzweoYqehra0a+m8OaSknhsTR2tw5j8xZS5DEjcu7054z0rj72z1fX1Vba&#10;2geEkhY4LfDxDP3iMfmayNc0XxbpNoY7KxW4jgOJponeN5e43KCAfqBmr9k2iuWR6D4gvFtC6nUN&#10;ajlLfulmjEnlMRkgOvUfhVm01Rb620+P/hKIYpT8lytxbsUjPY5HzBT39K5TSXjv9FtpY7bU4tTj&#10;bdLYvP8AaVb3UnDKPqTiut05dFnaO08QwyadlwGS5t8fIf8ApovUZ9amULblRp73MfUreWC+HmW0&#10;Mn2Rz88Z86MD1AHIUj1rD1rxHotmUtbPT99vM+ZEEzBMng8dR9Oldxf6T4T8MajLPp0txIN4IiMm&#10;9Sh7huuPrVX4geGrXW7ey1yHS4pLdyPN8lhuUDuCTg+4NCttcycV0Z5r47mL/Y5NLg/0WNg8eFw0&#10;R+o5Nc3ovizWtG197jzobhZG+aP70ZHryOPwr0zxBbsAbCC3iIt1GyO4UDAPQMVPSsrWvD+maNLJ&#10;dx6BayTEKxti8ksCHHLIwO4D2rSPLa0jSKjF6nQeHV07XdOn2/ZAlw+5tjHZG/XqfWvH/i14Zj0L&#10;VztjeHzTnn545PdWHFdZJ4m0mNos6laW4Bz5VtG6NGfQvt5HsQav+OLO3uvB01zrDRp+6EkDM25O&#10;eVb5fun64FEXyNdhVH9qOx4/4e0m51DUEtbKNJbmX5Y0JA3n0GSOfSvQP+FfeN9Ps476SzuSsZBF&#10;q6khl9MA/wA65DRdG3xLd210JbsEFIoXXPsTu4rtH+Id3c2C29/HNHqFs+0yoQpX6lTzXRVm0vdR&#10;tzqMdFqdloS65b+HmvLu8WCOMiR9PjXCqe5wSf0Nb2meMtKv7V9NslNvPIN2yTeBI/fA6Z968s8T&#10;eIr5vDkM2o6j9tWUkbo8Myj3AxirHwt8SwXdrNpqQW/mKrSh5sbyAe2ehrklCUk2xJ+0k0z0zbap&#10;dNqB+2R3qKVkeK4aMuh6g+tcZe6PoCx3erWBmF0rElb3Lq2fTHetu31e6sLuF7iJHtL5drM6glvQ&#10;hT1+orhfGnjSOy1QRto6sI3wnnxNGrD68Fl9ulVSg+oX5XZGDq62uqSNYaVZfY5Jfkkt5XB3v6r6&#10;CtnQ9G11dAfQ5fEFraSIwlt7O6OWbHePjLdOxqKw8XWq6jG0V9axQTuPP02OzRIz/uuM5/MGvRr+&#10;58KeIp4rfFvb3CAN9mewlVgB/EofHT2PNdd+VWsbRglG5kXMt7Doyzah4eneK8TyLlrNAp8xejbD&#10;wT36g1TtbHW9Q0xbiy8TXlnDH8k0F6hNu5XoJUHzIcdxxXX6dbW+na5czNNqVzbNEBc6ekJEU+Bw&#10;Qj456cg1Tu7fRbrV31DTb3SGtZoglxp1z51rOvuGB5I+tTdIHa5StdQ8Nyana2l9qUUeuIP3Zs98&#10;iuD1XLKOD6HpW94n1bT9P+zaXHbySWV1HskwMiMHqre+ehrznxmLPRvEVrq+m3N3JDGRvVmU7MdQ&#10;G6kfUVch1SbVtKuLxftDWavgTuSwiz2bFKWupnGTmmmyf/hHvD8ubBZrY6jDIWgZWKy7c8DOMN9K&#10;2LC3vorxc/YxJGNv2aeMqHHscVxOr6vp0Ntb3VqEuElISV0bAB9q0rTxHayala+XqLssaY8ya2aX&#10;Z7MB296d2yoVDtb9I2T7Jq2l2VpFd5Md1aXHm7WA7gEVseErNrPTLnR57EtC0Z2zi5A3Z6SeW3GP&#10;cHNcHf6zrkkpW00PSNeijw6F4ntztPUKc8/XFVfCurapqUGqefY29tYL/wAuYLyRqe+2RySG7+/N&#10;SrpDu3dHZaf4f1HQXk87XLSxvi2yHzmzHOjHOwkcc9s9K4/VPDnjC28c3erR26RfKWihModyuOcY&#10;5z6VFBqun6RKyTLNdy3D7WSSZGtSh9j90jsasReLL+OCfRdQNw9nE+22S5ctMB6LJyMe2aFdO5Kd&#10;2n2NzTtRB05D4rinEu4Lb/uiHTPfpk81savcWY02D7FDeFkYC4aIsdqevHNc7ca1KlhbXq6tNNdR&#10;FozG0m/av9zLDJ/Ck/4SRk02YvbTWwlgZBKjEsD9cYJobKlPRlKLXL69vzFq2rXEu6ba0W3c2Ow3&#10;HkfhWdq2l3erahPp81wltEqSGOPygrPj+H/eNYnh/wC1QXtrqGr6hc2ojyEaEoXYL2+b/wDXVnxH&#10;rcuvagI9JguLiJ3BlmkGAhJ4Lf3axtKL0MIy1ehqao8dppWkyana2ri2ZFaSFhlVU459Wx1qfxl4&#10;RnjgXXJ7dk064kVkJcbjGe/HtXJ67fLKv2Cxa1uriOP9/KkJC5PAA3E8579K1rXTNSvtMhludYcx&#10;mMLHBbTB3dvQKORVXaadxqVrLoXrLTdHm0+4n0Od9PS2J6xsrvn36/nXJWNzpsU1xdX+qeXOrERw&#10;7j5sn17YqfXNM1qy8u21CS7t4k+75jllVT3OOlY9tLZ6bOl5bztd3MbHLEDyx/u5H8633RnySS1H&#10;PZ2xla6vbghnbiHkHH+9Xa6Pb6M3hb7Zb+bCUY5WPO8juSe1cSuvWMzzG6sFur+V8ROWOEz2A6Gu&#10;k8CxagLXUtNuraeOOVCytKCoDD+GuevzcpMnqpHSeCdL07WrKZobPY2CrzzSEgAH1PGa6e01Pw/B&#10;byWNnayNDHiJpZyvLDqyjsK4nwVdzQWt9Z3N6GhjK+XEQQkYJ5GB1roNN0GCVGf7RDcGfcz71ZBG&#10;CMAAdT+NcMrpu7NKXvS1epp/bnutP8vSYoxHuIMmApY+uT1qhdaHps9lCyagI7uHmYOBnfn07iop&#10;rWHS1t7hWvdQZRtaIuD5eONu3uPbrU6y6ktncahNpa52bYY4U3ykHoNo5WtIJpbmlpKViLT9Wupd&#10;bXbfQ2wQCNUZVDT47465rrNe1q8N1C1vYrcQ/ZwyySRqgj45yT1x6CvP10yxutLn1a70TUUul5Qy&#10;7UjUjuec9a0dI1Ow8QeBZIta89rjT3MYkXPCnJBC9SvarlFL3gjFc/kzeg8VWssS2M1/KwMhXylc&#10;BVX6gcD2q9Z3Fvqke6GNBGhYF0yQAPQ9a83On3On6E9zbwxyxMCBIOVOemD2rT8I6hc6R4PiV5pU&#10;81pGYBiAQOQcd6wrRbWjNIUZRejudB4n8S/2XoUVpYyDdC5LHoMHu3vXD6vYNdeO7TXJ721t47ea&#10;GQmc/wCtY9krR0zWI/E0twy2itajPmxzMGDOBw3t7isT4rTLG2kuFTLRxZCL8gYHqP8APanBuL5T&#10;RJSUoo7jxRNpeoeMbe1W9ms9SBTenl/6+M4PyMOlU7DXNQg8SrZ2NqI4ZbhizyptE2D1B6HisPxh&#10;HKfHWmXkaOjLHulIPLbEzjPpXJeGvFWpWfihfOuXlsZ5yTFIcqrFuq5+6cZ5qYUueGhFZWhzeh9S&#10;6esjxi5t1MpA/eBRk8+1ZS6dGl1KupJtjnOAijJwaXw/rlnJojXmjCXy95WVJWAkjY9R9Kt6iqz2&#10;sVychziTAHQ+ma81SlTbKpS54KxffSlisG042cc1vKoUSuMlV7Adh7Vb0bTY4bSG1kGZV+UOVzvw&#10;eDS6QI9RsUm8za0RAQdV+p960ZnlDwtHlgcAgD86ftPaK3U6VJ8qOc8Z+HRfWkw2Z3ReTJIW+YAc&#10;jFcP4N8M+H2kaIRrG0bEnaSRnPU5659K9hiFvJcTR3k8cauOd3bFcRqj6R4cvLgvYx3M91JmJxMS&#10;rf3cKO+O1d2G51FxCrLmho9Ua+vaDrq6YFsZY7a1aMoTE/z4HQcVyGk6PrDaZbyahYmQLMUNxI3z&#10;D+6QtdDYeJNWEFlEyT2VnMxMhmTlCDwCB69s10qC+keSa1vo1jcBRFHgsG/vEGuiMXJWZzyrJJRa&#10;MLSNMu3V5Tby4XBlYDgYPatrUtJt57KaC3kbzZFMmXJPUcH2FZ+pG4028ErXsslxuUrDFEfKPqTn&#10;vVhNQ1CRIGtHaSaZsmVsBYx6E9K5amHaejIVZxlsRwabHDbhpmIcgKzLgbmx3rOls7+W7ijsllSJ&#10;Q2UiUdSOGNWNR1aHRNSY39u9z58yq7FN0cUp6Be3NZXi3xVL4ck866s7aSBlMrRxg7lPYE9KfsJR&#10;NXWbvoZnhbT9Ykujc3GlyRqgaLzokBJAP3GI/izyMV294LeYCXULq6dRErM2MREjoDnoR3rB8LeI&#10;Nc1q5tr/AEdYrXT3USMixbmlfuu4cAjvmpPFfjv+y5pbW+jiW8kYNEqQhivpuJ460OlzSOaOIcm2&#10;kdVpGv2N5pIVdy2wJLF1wCvsDTNN1DR/7UkksLqaVjHvdCOAOgAxXESa/c+IleS5hk0jVooCYPnE&#10;ccuDyQO5NQaBeeKNF1UW+ueXFJeRBohbBXaQnpuboCPQU/ZqxDqyUbxPR/Ec2k3UMME10Em+8qH7&#10;2Pp1zWXFcIVazcNCFGFVu5HIqD7XqFvqszTxQOUA8tzjLD1Ge9a9vJYzTCaRWluFYIzKcFDWej0N&#10;lXVlzGBHZldRW5+SCR34Dpkbj/XFXdIYWzT7VWQGXDgdiOy1u3WhxzSPLDMhIkBZi2AO2feubvNS&#10;0vS7pbGKTBW4UPJI37th3x/dz2yaPYuQSqRa5kVvGnhaz1mS3u2tI7hgAjLjOR9a4TxZoc+i6npu&#10;ow2wghsrpZpDGMlIuhAHfrXqjaks+xxIIlb5lVCMAg9B6/WrOs21rdabP9qi807Au1GHOecZrVc0&#10;NGdFOvGejPlr4g6ZFoWrmbR4pvtUu+TzNvzleu72rkdTlurC3gndzDcsokzH8pOfU9TXu3xQ0KZE&#10;sL600wGSOxlRgoJI7ZPua4vxN4E/s3xNBLfXUFx5toskHzny0YjAH1BrtpzukaTipHlkF1fPLmGN&#10;YjJ8p8sYLZP55966TwsJrHXo9Pju4Q28NNK/3Ihj5gT3OOKl1bRnlnlaBY7aBJFQSbSHdu5A9M96&#10;1LbSAlzBqrxRuHuERo+gDAfPn2/xoqSjYwnSex1kxme83Wt280M6gbY/lyB6D0q5p2vWsULtIotH&#10;2iOWYT7mkHqOPlwOOKm1mxk03QopNNRghcxxBm+U7wCCT/dHPWmaD8JdXmuHm1G9sZryZBJFGs6m&#10;MxnsG6AmuFJSL9kuVNsybq403USbyGZZpBIVikVThOewP3vxru/A8e7w9qdpLEZvKdXjXGFckckD&#10;61j2nw6vPswgaSI3kU5H2SzGCq9cb889PSjwTdapHqOuWZt5bVEtVkt3mP3zG/IH4Z5pVIPl0IcG&#10;3zLUl8N3l5AP7Ptma3kS4ZmMfdCece/vXXW2h6VcxvLcILqaGRZ7c4O6Jx97B7/hXJ3u+K++1q0F&#10;oynfFI2Cskbd29xziu08K3ywzWcM7+bC8ZKyvjBB649a5XU5VqZ8vJUdkMey1IXly32CeVpMlYnU&#10;NEUPAUkd/wBKzPDWlRwX1w/9nXEJjcFlfDncvoB7V1Wr3MlkslxYRSNM5CqwYgD1JHcYqGxWSRY5&#10;Fja2Q8SALgOcc8+v0rojWThobRnZ27nHeNNFvv7Q80WtvZQQv+5ujAsm7f3CYwGHTJqo/wBltdEk&#10;jsIry8urNpAfMh+Z5ODkgfmK9f0uC/tYhJDGigKMrIMttHT61xmtaD9t8XalJZ31wHuIsKmzZ5Uh&#10;HDD8eauFe6OlKMtTxqy0zUJdXu7yWLVgdhCfKFxIwyXxkcdRiu98DzWmoaLfaHNMsNzHCgcBtxOO&#10;h/GqVx4NvLPUYLbV/EHnXcUjSCe7Je3lkAyASvX6e1Z+h6vqXh/xRa2ep2Vvd3F3Mqo9paGJUgk7&#10;k9evPPWtqsFOHN2MpxcXdI09Lk0caxHeTbLc2k26aNH/ANYAMAkdDz1xWemxtb1K6W3S1M8EiQ+f&#10;Du38bsleh6V0fiGy04eJdS0XUJHt4oVinWURY+VvQ1U8TySQ3VhPoU0haOQIYQA3nJjn8elOhVU0&#10;TW0lZdTzWw1K4j1C1k867vNPBP2m3tYzHGzY+VlB6H1Fb8U9rp+j6la2sd6hvoYrm3My/cyxDgj+&#10;76H0rAtJrldZm0/TreV98jXE8CWcm/cDzuY/KuBkZ6V0t42jSPf/AGOS4ttKmtSytL+8aEcfL/tA&#10;GicUpc1hKnqP03TbjWvDElxY3Vpc3lq265ghby9gTkj2OO3pml0TWZ4LrUI4bWeG3FqrLLJOGGSQ&#10;QB6c9zWT8MZ9P0bSNa0+PU4DqNw5eweFw8kx4wgAyT7r6V3uoaCt9YQ65/ZDWmpXlgkU2nzDy4i6&#10;tyg9CewNVVlbciCTbT3L2lywW7GSJpBJKqymMkEmTv8Ah6Vsi2vLKz03b5U0ke+d5y24q2eUNR6D&#10;ZwyXsEl9pMOn3w/dxvjLeXjkAeg9O30rrpNOeK2ey86E5j3LIi5DMD/nNcFWom7G8E1ucNrWtzQ2&#10;p1WztXTV4m/0hVXKyQ9yK8+8Y3UF3qNw9vE6Wl7Gfs0KxYIcjJyPrmvSdVvpdD1FLj7PGwZDHKjt&#10;96I/eAHQYrgvFuoNdoJbeziP9nkzQPG3zeUD8rHHXFc8F7xTaR52suViDqSIjtbb/dNang6a2j1q&#10;CO5mKeYxjORgxnPykfXp+NYQvI5JLuVmJ87OQh4POR/Osr7Ssd1MG3sqOP4sEgdOfWup0XLQx57H&#10;qNzLa2viOZZmFvaxg4JOdzdlqwdcS6dbdi67lJiUngcck1xU17Le6fJJMH+WQM6qMsCf4qt2mmrP&#10;ppltNUF9NburbUiIYqx5Az1I6VlHDX3LdQ9K8M6vDqFzZW8dwFRJBmdepPbP5VvS3At9buLW3xJH&#10;J+8ffgoOcncK8hY3Vlqlo87PZ2t2SuwjDRjngitPV9culuLK5Em1bhPLcoMF9px1rlq4d8xrCb1P&#10;aNHv47jTJIYbaMXJcntyg6FfQg/pXQXVxef2HG8MarKpIkB5Xt0ryLQtbtRLaTWrMk0S7pyvzZXo&#10;cjt9a9MsdbZopredowjoNhB439iPbFedUhyS2NLpk9tGLxYLrBErzhjg5IlT+ldn9nt5ZYp3P7wk&#10;NwcBeeRXDafJ5NyXROWI389D14rrbGTyppRNP5kKncMjnYw5BranNpmfU5fx1ay7sW8+Li3l+Z1H&#10;LAHKg+3vUNtG1qLe8uY/3c5Jk3fwq3HH51szK82s2+4Zhnja1kce4Own37Zqtpey+8NzWVyMzWTy&#10;QOpHII6c/rTvzNmmxiXJjj0O8spXKnTbrCODyqN3+lQPrWx7O6gzKZEEbKvRTVzSLRr+GUv84ljN&#10;rLjscfI1cEtzJp8bR3ChIbaUc/xg554rmcWncqSuel6TdTSRzpIIgTG4OB+h960bG8S9it41LDch&#10;jbeMHgVh+HZ7GfUiqFlMgIKkZ4ZM7j+VPZjDeSokuTEyFQnoRU6iSOlmdY9KHlFm2xleB1PfNed3&#10;V1c6hfW9pcBCjNJsKtgrt6gD1967xGuGiWGY+ZvAz2PzHFczrHh+x+wNKszJPmWJH3ZKEnqBXoYK&#10;S5rMmrFSjqcNq3iaOS5kYJNNa2gH7oT7UkYHqf8AZHerun+PIdRili0TSWur+aMrGGBC7hgE5xyo&#10;9a4/xF4I1qG4BF1b3dpIhG2IYkYn2zWlpHiDUtFu7XSZ7drK1t4PmaSPfIwUH5cgYyfSvbdBWucW&#10;qdlqaNjovjefUjHr2p2NvZx27rG0B80kk5PBxk+56VraMuiRwaky6gWht4VEv2hiTI7nGPfpnFc3&#10;qmveI9auALW3t9OaYKYY2cR/u8c9Ty/sK1/DGm2mnaNp91NprSzF5VkaVTu3A43sTxnntTdG+pUp&#10;y66GYsd0i2sCQbZkRpFSNMbF38AHvgVtNZXl9aRx3Mck1kGYMfujpwQfUHt0NSXl7b6LqZnvbiIX&#10;EoG1IMSZUjoF9/yqxaagLiD7BaW5iWSX/SHc5Q4/uKPw/EGs5ULNNmkZJXdylpelwxXULOpgjhyr&#10;NFPjeTyBjvnuDWvcXFu+lvfQXAjVXKywPENshU8rkfnWfrmtJYahHfXDKsQCgQugxM33coP7w9DW&#10;D4l8SafpmnxLpNvJPb5drtCT0P3mU9Ae3NJRvIwlJ30K2k+JZrXXr+6voiLeF/PiUsFVRjAAra0y&#10;4bxFoEviLUZIrCylJjUBw8nHABU9DXj+t6ja3a2ltcRi4LsJIjyywpnIBYfez3rufEWlayugQSNq&#10;CQ26ukkFoiY3LjLMqng4HauqNNmaab5kacEiWerwQo7PawiWNXZw8u1xyW9K5fTPCmm6r8Q1/tVZ&#10;J4rUtKYE/wBUI9p2gn64zSf8fUcem32qG2tblvMlcZwMdNw6jOBW74RW2bWb4XF9cSQrGqiXySNy&#10;HoCOoBI/SuaMJKTcWbKo1E4S/wDBX9h30up7WKzymGNQMg7zwAPTn6VLo1iwv7mz0+3FyilovND4&#10;aORepHtXoHiSGxvZ4pZtRUW0IGxOhwOOM9fpXKaJLbteT6jpaz3lryZyU+4QeDgc5qpTdtTaM4vb&#10;c0fEmpXGmeG00i1RY7ow+edvJXacEH65zUfgCxvtZEtxJM6BRlvnwSfp3rZ8IQ6fq3iWKbUovP2Z&#10;DNj70ZHRl67eOTVPx9r1toHiSZdOsozbyMv2dYGIROmcnuK0pQXJ5nNWlCcttTuEsMaZCA0sjJks&#10;Bk9O9Z+pTtPa+WtnKy7gu8r8yntg9ad8O/GkOtXUy6hF9mQZ3vuARiR8qjHb1roNL13T77Vl0iNr&#10;a5MrttEHITj7xx19KIX2Yk+Uj8PLcfZJEkbClhJsx1Pc10kC3UwXyYtwK5G3niiKM2dq26zdYtpE&#10;0xjO1B7jr+VQP4itLWKP7OJbiKMYaYRmMLk8EZ7e9UqdhOrbYr3NncS3MdxbyKXfP7vdjcB3x3rS&#10;sHkicGRCrrglT1FZE3jfQdN1iDybiO7meHcrRfdjHdC3Qg+1O/t+71q1S50YRSv57KISm1yT1Bz6&#10;etV7O6JVbXYqeJ9ljps7eWJPMeTg87gecVylpplhfTi6+ziKeL5Nw4ZSRjFemT6fHfWJs7xEhvlj&#10;LKSchGPQg98VzEOkxwTsm4LPKU+bvIw4zj3rDlnTOuNSD6nOSeH4I7u6jZ3bAjB46k8tXK3kf2W3&#10;FwgzHLO6x+4Xqa9M8UQGwhunk+aVgOV7Metcxr2nAeHNO2qAkc5jJ9ARk/iTW1Gs3KzJqQTWhi20&#10;JktvPYFAEEmD15OAK0LuJf7OtY5SSktwHkH+wvQfiansLMyWdxIvLyuPLU9FVeM1pMViu7i38kOb&#10;a2XytoyN2fmY+g5reviXaxnSo8rux3hzYjXNq6+eJXMhBT5AMYA/Ku38LTxr9nQNtMXykEenQVga&#10;Xa3UmltNGY8Ru2GUjoRxmrXh+4kNwq/J/tY5Ga8Cr70rnsU37rRS8T3EGk6o+q3GoxzlHJS1iUfL&#10;k87j6Vg+NPF/hq+sTNrFsizQOk0cAh+UgjAUqOxznJqX4qWd5d3EscbrDEF3FinDA9ST6V5tfv4f&#10;0zwxfQ6wZH1VXP2Vs/KwI+UgdcfWvUpLmS1PErwabbYXOt6W94mpaZY2U97bSjyIdhkE2fvKccYF&#10;aVl4q0GB5Wuje2l8Y/kS2YNCsncOD27cV4rb3v2a8ijsbuSCQvlnQ7QpY84roPifqWnw3FlHp9sI&#10;pUjUyBuBwOD75612ez0SOZPzPV5NbvrwwtZpHpgfc7r5ISMcYJ3d2PpXRaFqmnN4e0+C8uohqK7i&#10;UibJcnja4I4I4I5xXjfgvxIL/SrltTvvNZlVYleQKqYBG7HrnFWvBGtXEGh6tqCasEkixEqI4V5D&#10;1753Ad6wlCV7Fp73Ok1qxjh8QNf69qFxDbzZiK27h5FPVDIhP3CMjIPFavhvxzZ6U6Ppdki/YI2j&#10;hvFG1yh7HPDEe/NeNeI9QXUw9w8kjzzDeQGPLe9Zen3E2n3MjXVu8peIhASQ3/Ae31rf6vKUVcLt&#10;rQ9Y1v4sSNL9ngukuLpbhRlDuAj6k7hxnPbtWhqPi7RoorDS1hS4kuh5txLFKf3RY5JcjrXinh/Z&#10;NqqLMREr/ekbAVcdRXr7+EfD+m6/ZXVlFeTaVqFksgLLuRJW4GfQZq/qserHGlpdswbrx9dp44kv&#10;bcSXUEGBb+Y+Y3CjALIeCB+tet+D/H9/cafbtN4J0mOOUtia3jNuHJ/iC85Ge2a5vwuvhPSxFbtZ&#10;xXl9bXBjnu/sp2PEefmHT5a9BWPSvEOmlbG/sNOtLTzQqhjErKRndGTx+FU4RSsjS0ErDdO1y20+&#10;yP2O3sobvVZWjkdocO7d1yOdvtV3TodZsZ40Ftb3HnymII21WifquCedvf8AGvOvHFu6aCktvBJP&#10;dWXz291GMfeAyRg8GuM/tjxJNpseozSXhbzAhuJSeCO2e3B71jKjLoNU5Su0j3vX7y5t7N45b2S3&#10;uo5i0tmo+RyOpUg4Oa8w8YeIbHRrttS0mUXUS3IeaOXKyZ28I4/hwcj3Fcz4d8Q7bxDe3i/bo7wR&#10;+c052iM9Bs9yevauV+LetMmuvZpayxsxLSSM4IlYHqR7VnCM+blOepBqyYzxz4+vPEDlJ7azt3Uk&#10;gwIF285GPQ+9JoelWKS28ni67voLa+wySwsryA44YhjyPXnNcVc29x5jXMiMqKAyk9GHrUd7qEl4&#10;kUKyStHEvCu2dp749B7V2Om7aDjFx2Wp9AeEdM0+CztvsWuulukZW2nl5iC5OdgJ4b1AxXN+N9V1&#10;DR9TlhublpUn/eKxbHA9B/nrXF+GVaOKBbp5I7SPJKSEhUJHVQfXrxXpeg+HNG8ReLoJrrVBPZLb&#10;4jaTJaUg42hR938eDXN7G07yZtyuT94Sy1G+s/DkGvaI6QRSgreAP8qYH8WPXOfam6B43t7mxkS8&#10;1GCSd2K7pXMjOR2XA4FaPi7TtLi8MXfhvizTc5spIv8AWP3ZXGeV9zXhNpFe6ZJvgCuV4XbyAcYq&#10;nhYzQnBtvlPorRPE+manI+k2MrwyrsaZz8nQYxu9P6V3ek65olww025ktG80bJUDiPn047+9fPPh&#10;LTvEn/CP/wDCQPDb21pApACqQZyD8xfPevX/AAnbeGbrT7C48QzQq14wmiXTlypGMEGQ52kcce9Y&#10;PD8uzLVPlWrOn1fUtFWznjdJGEMqLHJKu8RHPAz29qydctf7R8OTvAx1GJSjGJ/mIIb7qHsD6VNe&#10;xadZifRb6GSGzZwyi7mV5Z2xlWG3G5QD9etWNJ1S00zzLCGfybe5mSO5hwpZh1DJn7uKhwfMZqLX&#10;U55Lq6hSOPT7Jhp8R2uxiYeWD1B9fSuy0+/hm08QTW5W9DYjIXB2AfoK1I531NTZ6fFJthkEYl3A&#10;qyHnJHTjvWf4oS80O+ktdLsLi5Q7AJQdwU/7Pt3xTVNLWwSStocnpugrpusXbXVrBe2F2oRJ7STB&#10;h53Zkz3zxxWnZeHbiPWIcWUkFhdqxinVcpuI6Z69q6DRb3VGtLiHUrBVZRmRZUGT/dwRxUM+r38l&#10;tM9xvs7eWdY7cAjrjJIx09KbY3O3Qfoem6Ta3babcz6i9xsMdvI1wwjORwMHjOexqtc6DHawRNpN&#10;wZ7tI2W5hkYgRYPTjoav6DaTSanP/bNxLcJDypkOCTjoT61D4ikVrVPsuuLYmX93hVHr/Eeppc6t&#10;ZidWy3NWKy+yh71ruCeOfaIonUhm4wRu9QaW7EksBS+leKRovLDq3zA/wn/61Za6na6lpTwpfRwR&#10;ooUOrc+Yp+8AOpNLPY2tzECL53e6mBkMandHj7p56Co509jJt3DxB4as/EWjpbxSQwBFZZrhEyHG&#10;Pule+Oua8cu/hJ4gso3m0nWLd7GViI3iX5mA7twSMH0r1zUtQbSJbXzoJZofNKIInymMYBb3zVWL&#10;V4biS2tbV2sG8xmjJ6OSefwBrWGJ5NGNVnHTcyfAvhjU7DwXLa6jHcyJIRNLG8oK88MwDfNnvmqD&#10;al9j8Rt4fsLNpriXHkRJhFZMcn2Pv3r0azV7pWnu0kaMMytgkyOe5B7CmahZaVHPbSahpN5Zyy5E&#10;N/FHuaNB2Yjpz3qnOMty3NN3lsP063igxcLHLLPDhHUfdU4yTn2qy3iKaPWrqFW3W8SgLOg2fMR0&#10;P94VhadrjLfS6Za6ld3Esz75JFjGJEUcDHsO9Tz3VrfeGb68gl8mN0/czMnUp3x1qHJdDKUr69Ca&#10;W8vZbsRC1LhIw0k7fMFBPBI7GtrT2hsJsf2wLyJ4iHhMeHibP3ge9ebNrmpWk01vZ6mlxbIkb3TG&#10;PYck8deTit621oX7yLYyLcSrHhpWXCrz+tRz23CMrI6W2u7t7/zZLPzLKNcZcbtze9Ub6DRryKe6&#10;u5BE8jlEjDcHuOKqW2s6xHbzpeSLLEVwTAN2TjABHpWlHBYPbWgu2S5aQeYI4xgxZ7kjv9apSv1G&#10;c5qujaRe/ZdQeBY3tgMK8eVkOeMd1PuKdcrb6fpU1xqSJd2kgaRif3jQ88AntWzJYWghabTpWYQ7&#10;nYyPyyn2PU1Um0O21TRDZMxgtywcTKx2huuTjr9KaqSbs2Er20ZT8LeJrRtOu7/RrqSPTUUJPbEi&#10;Xao64z0B/SvPPEPjiPT7mXS9F0UrJLIcSyQKxXP9xSOn0qp8RvBmv6e9zJYSWVlpgb/j6VjCOnRi&#10;OOeeteWQXE0moQ2P9oyzIjgqMHKnplX64+hxXVTpuW7MpQnKSSeh3EOqabZX99L42vIpriSECFnh&#10;fFvIDlSm3Par2p/ES/8AEFv5Gnx3M01pCCnlggpgdfcHrnrUmqfDZLTw6+pTeI4brUGUFoZTjYPT&#10;eTzVfRW8H3UoslFvDqEMZV49QfywCOux14Jz2JqpWaG6V/dvsTeDNU1GbTby41a9nt5JnzBcTTKQ&#10;j/8AAuSp6ZHQ07w9b6Lq899Z+J9fngkVmObWUKWz3z0x/OuV8OeAG1LxeG+wQ3emoWNwguNuQc4d&#10;M+hrsNL8E6X4Yubn+0rWLXrCcbRHIuxoOeGV2zyPyNS4pdTSNNL3noTW+mwrpsdtoWrT2sVm24Xo&#10;baXX/aIyCP0qxovi3TNH8QIWaLULxlyrXJXaMdwhwD+FTrqmmeH7mK3tbyCSLO1J7fBjiU9nBHaq&#10;3jHwvNq1zEy3v222ZcyRRwgGJs8MCOq+/FYxV3qRdvVMm8Y+O5NQY3dvC3mjIDWcGNvryKu/De8O&#10;pTmS8nnkRoyipPbmTcf8+lRaFDeaTIbO4t4zcxKMSPJ5XyYwCpOQ49e4rVsBayIJL/UJI44mOHQY&#10;2Htkr29xRdIFyRMa9sdLt/E39qxXI024UFLiIw7UPptJORVrW9a0eXbdeVFqEAwJIxMSPcYP8jV6&#10;81C01KfybrTI5oBhRJLMJN2P4g3X864LW9G+y6wtvDaaitldNgmJTtBPQ7u1KMnLqZtylZXOtibw&#10;9Ppj/YBCiYLfZ2ixNH9M/eHtVfSdTtIbN03OqyMyrn5Vzjuh+6fcVVl8J6l4fig1S9uxeacyAAlh&#10;hR3G8fxD0NW9D1Q3EkGk3OmrHdTjdbNOynenoMd/SpcWtyuVJtXMXUPE2qQ6hDpP2ex2EFY9kQWZ&#10;h6M38Q+tc9f+NE01ZrUXyaXcxhlV7yIyxB/Q4BH4muy1vRdE1S5LTRqup252qd3C+2O31rzXxL4U&#10;mvr2c3moXMSp8spVWRWT+EEdD9a0hCL1uaKjzRsedXq6jcas97fyRzm4LESREAMfYdqoXF1qUn2h&#10;Xurp0VdkgGduzsGxwR9a3b6zs9NunhuTdXSRrhHScLg/hnI+lQ+EdV1nTdfa80GZ7aZ1IaMgSLIn&#10;8Ssp4YYrsS8jSEIu0TAa4urSSPzEhBAyHRcFgenOeaZK8l5OZV2GQDOVWvQ/iH4Z8OXljba5oGpa&#10;cbqWMNd2dpllSQ9sfwfTFeb21vI1z5ZSZecHamSDVQSeoODvYeby9klyr7G27SsY2qR7r0pdOhmW&#10;/iClkdmAIRsNg/Srlxpl/PciGHTbgSKMFRGST74HNdB4a8Pzrfaa19DNGyzHdIgO9QAcZB5pStE0&#10;p0utj0jw1ps15paxzQRa9plq+3e0ptr20bHIRicOPpWKuv6Fp3iIeHb43KaHcnbK+rSC6EWeh2r9&#10;3B7qRXIxC6vtMubW71C+8qW6Z4on5hZh1Jx3rG0/Rpb3WlSdGtrdzzM42rgdcHp+FZwTbvcJc0pI&#10;9j0DQdI0fUZ/tOi+G9T0qYbY72zglngeNu5OTsI/Aitfxl4YuNQSzeHVrCC0hwn9owXSiNox0EgZ&#10;s7h0yAK8a1mG58P6sLGw1lb60kjDK0LAKV9CB3q3FL4sv7TfZaZezWEfD7IPMX6k4zWtpPUnnlJW&#10;XQ9J1vWPEWna5pug2vjJHtigWK6BV4M+mSMY+hrK+IGpa9pl1Ha3lzYx3MX70FIlXa3qvHOeuORW&#10;Xo/hnWdbawW8lFrZswVWmcJFu9Ap5DYr0P4h6NoupafD4VvLu3n1GyiTyLkSeWyYGANx4b/Cpkox&#10;sKcbU+aW9zzLxLe+ItU0m3m1bRLG5F2P3F/a24jdiOxK8fpVTwS+sCG8tLW8FjZSjZdCebEe/sGX&#10;P8qx/E732l6ymnwSTRx22N+Lnem/vjHbvVyz13S7rS72x1yxN5cSYa3uITtcN6N/e+vWtFaxlBpp&#10;tEd7brl7MQ2YkR8PLbTbgR649PpUeoQ61pV1CPOhcoQVeP5uO2fUfWodBm0OWR7TVrW8WQn93JBI&#10;FaI+pVuGH413nirQzYaZYXZuYxCoVlS7hVDOvqvJDj1AOaltLQuyjG7MXw14hvL6d9NWKaa7bP2V&#10;I38sr6gDOCD6DrWj4QhvraC7uEmu0M0zJdWbwsoVu2e3P50mm6F4V1yU6hc+HdUhG8BE00MsBfOM&#10;iTnyznsa67xLb6HoMCw3OsN9qtyjj7fflHY9kIUfPgfxUNxWhq+WK5mzk7uaGxn83T7eK6trjcs1&#10;tcWpcxN3Vh/JqZba1Zv9otbWO6sY2TfNFcEOu8DgpkZFdsJdGlZvEFyyi5uAEt/OmdyWx046j61a&#10;sl8MeINJl08PayX2793CIdrI/f5skke1S2rC5Y3sef6fe2Wgwr/algt/Hf8A3Zpi0YDHnepxzS+L&#10;ddWPTorFXfc3HkSA7R6MrDhq67VPCX22CK1mnhsr1Pk8u6YPAy+oP8HpisHWI9e0Ypp11q1gmnoV&#10;Urb3aSge+MZH4VF9bilZqzF1S28LTWM19rOtSxX24tFYQR/IUI4+b1+lcLp13FCH+y2bgyTBWfzm&#10;GU9CvQ/jXpUOgRf8IfcR/wBli71WABPPaQHZ6bR9K83v4FtL9VuF2zKwPy9z71lQlzJxG6cuTUZp&#10;6eTf3QSEgSbQA/A6nrW1bW050FZtPtJ57m1ciV1yAoznAC8gVF4etBfvez+azSxlQUKdDnrXpPgD&#10;Qb7TbadLm7Qw3bNLItsN5RNvTJwM/wAqwxFZU2L2fMeWeK/HWt6pp8Ol3cdrDbwciOBCNx9STya5&#10;W+1FJYBHFbLFgcncWLGtvxVbwLNdvFA0YM7BAxyQo6VykQc3UaruOXHH4120knG6FVpOnoi7pbfY&#10;7uK+utPiuYRnakzMq7ux+Xmt6TxdqmpXELtOP3J+SNAQox6Dv+NWIdC+0LN5sfmSomUQngd8mofC&#10;VlbzaoI9RDpZqf8AllhSzf73cUm4u9zGdP3eY6axeOS2ZleCETA5Mz7d/sD6133hC+8Pw+GJ0h8y&#10;Ty2G8s2WDdwCO2f5VzOuWml2UdqJNPj1FSm2C3WbDZPQlF5P04qloMF5ZWmpxMot/tKBlhQj5D3J&#10;9DjtXDKClG5pCHK42NaBFW4k1Y3ksaJL+6tGVvnU9XBrqNc8YXD6Ras+yHeM2zRMIsL0+bu1cr4f&#10;mk1TTTBNcRrLFiMSyAszY9T3pvjWz1j7Va5tmuLcYQzSLwvY8Cp3aRpGLlNy7FVfFbXVuqzzxXQM&#10;hVUjRmYc9cdKtLeWtjrkMdupit9RgaJieT5n8JPpyMVsaNeWWjaRcaPFo9vcTW8qvNcNFtTccYye&#10;v4ZrH8R3n9rzIpmhWbzFSIwxbRDz2HrVSdhRSV2zpfDC3OnacEvJY5ftGFaB1LtJk8gKO9aPiPw5&#10;AdGVI5vKSON5J02/vYwewB71U8WaRqEdvY32leZFcRqkkbmX5lYdXB9aqWzSNrMU2oXtxdFVcnae&#10;ZGI53H0rkvf3rnVSbpyUujPGtX2wX8NvoK3wkSTdC0pHmFh32rxk+ldxq+na14u8HaRfz6PLZ3Nn&#10;MIrtShBYhhl9vUA1Z1rw6utq13JDb6Zcu58nyJCwk56kcFT9OK6fwPpV5o3hxpvEV6Fjium3G8LN&#10;JIpxtwR/I11VaicE1uJx5avNDZ7lPxHBDcazrIjbyTBEfL3Z5JUKSM+orxpdHu7l2W2hmnw+0bVP&#10;Bz7V9Iappst34k1INaia3kSJIldh1PcGs6bwFZaPczNNfSxTyjzC0bEKrY45FTg6yVzSvFNcqGfA&#10;jS520TUhrSyiWQrE+5uSgHGB/e96729WL7GYYZmYR/I+W6D+Fq47w3e3llFdwafps+rQyOu6QqTK&#10;r/32PauxtbSebT47+4urKyIwsySDjb3z6+tc2Kpc0ro5qFqaakV/C+rFbaWG6/dvE5VyOAfSur06&#10;+vJrZYzc20NpH8xSOL94c9NzmuT1zT/s0kD2lvpuoRFsxSG9ZBLxnG0Dp75rJi0/XtYW7XUnGkTF&#10;gbeOOYG2lUer9z7VnQwrT5rkVKmnuvQ6LX/FWnWLXwuGEbwgZXI3Sn1DVjxeIbB9R0zVlsDEEbLX&#10;THKqCOm5un1Fcf8AEHRNZlW4hu4hNFHEshnjwqsvQcnk/hXHeJIdX0GG3juGuZNsYMUcqkIR2yO9&#10;esqOm5lKLtoz6S+06OsN3LNeDy7h1mmikO5QT/ECetQ64ukm/stQh1O4ijnURhliBDj1AHT615n4&#10;a8Rwar4bsYdeikkWS2dJlgQJJvUjav8Au138UqQ+EI7uwhtEh2lSXcNsA4A+vrXJJyg7EQqcySZa&#10;19pLHThZ296ktr5gZY3bLYx3xSrdSC005XtUWKQsqDooGcbj9K5WyuJdTsYWWNINwLmTOFbqOnb/&#10;APVU9zrE39mJaq9witGEjUJlWbdyfbPrXPOpOTOipRfKmjZ1ptHdFimvBdZbCxgn5WXoT2J96zPE&#10;mm22tWNxa3UY86aMCAFiI9wH8fpUPhNbGO7El0g3oxZt3ILf/Wra1C5iW3WxiWGXzW2+a2ByT03d&#10;qFiG7K5lRlLnMLwXp93ZLDo9lIbO1jmd3YZ8qIn7xDVseLPDWiapYzXl7pqvIhIhniuSg4HDuPY8&#10;1iXniCHS9b/4R1sMN+WTcGVmx930/Guhv/EdvcaRNZtpkU0BG2Qrxtz6fQDqatSlGd2UoezqO3U5&#10;/S/CrapoENndX+nz39oA9reQXDFHG7O0g9+1W/EUEl1fLNqsM4utOiRoykgCNng8CuFttXtrfxHb&#10;2WnyT2+lmeOMSbsPhjgsxHpn8q7GaOaXxJLZ28j3cUbmOScMSHA6AGnKUnKxhOMoycWLdeIrG1sG&#10;udUjMjAFwm48kdOa57TfiPdXmoS3kF1ZWkb/ALlbeMqjl8dcNwR71n+LdUDSX1raWUE9vBbhPtUs&#10;RbEhOG2enpXhGoQSWusfaGgErxuHCvxuweK7KWFvAFh5OGh9FW3jDxlatFYyTJbWl7cFTczsH+XH&#10;Qbeg9q049PvZo47qbWIbm0kZJjm03B9pxtPfH1ryvwR4h17VDHazaHNPbebmMpEVSMnt5h9a9Esd&#10;T1Wysxocl0LF3kaLLOD1+6uO5965pqVN6CjCdtrHZanYWelxNqjaVLqU4dWiWMuqRg46qDwBVn/h&#10;JtVfTJLiKG3m+zS5cJASuz1Hqa5HwX4ivv7fudPha5WGLELTyyYDNjkH04rrDqGpWdzNp9o8EAlR&#10;fKugwCgMecZ71nKcr6jhJXs1qivomtnxRPN5jXQtFMTz7otqwoW+bOOmcVt6z/YV5qx1My2Je0LL&#10;bQogYSIBkEr64rPmbVNW1GK2tbj7TZiT/TUWLl4xxzjlvxqrpHhnUrPxS9zaPp1tpyxbVRZNsg+b&#10;7zLjg9sVaqdEbrm+KLCy8MaXILrXLOE6rNcYYRyxpsjU9UX0x61z3inwLe3V7IyukMUuNgV1IJ7q&#10;QOg96XxP4k1LQPEc1vcypb2R3JbKiqCwJ5Zh/jWhZ65daToM8rQL9rZPMjd5M5Q8dB2FE1OKTZUa&#10;1WMuWS3NXTfAcFxp0dhrF4MWqhMQtuRtp4yT7HtTNS08WF5babqOtXRtivl2KQxgLHH1xwM/iTWD&#10;8N/FkepsIIfEUWo3jo8gsihDwlSeoP8ADW/p1zf+IIUv5zEkkchjUwjJweGDdx0rnlPldi4VJTTT&#10;Wxr6bp2n29u2q20JBZuGLZ+bHcf1q5pVtol1ZSXDWloZFRla6kizLkjlOPugelcte3EmiRSItyhW&#10;VxsVTuXHbJGTmtfQLu2ubJ0tdyIVYMWGDuPX681Eq7sODlFlM+B7fUrKG3vr4z2kBMSNGv8AATkc&#10;kdqtxaRHaR21rFtaGzIiWRgCSue5/qKuQ6uyxSabPcASxsqAnJ3ehIpYVuzJqbS+XIQAybecpx27&#10;c1xznzROiTfUvX+jrq3h942mZHwUd16qV7/WubtoWtLiC0ke4m8qE4XnAGeeemT1rtvDs8CSsowV&#10;uQWZSeVYViawJRqvnxJcRiHcoYn5c+wohJqLQfFH0Nq0mkZY1CMuAFAJ+96fpVTV4Q95canbsm+Q&#10;LGEzgqR1OalsLjz7KLz1SN+AHJxz9asywieylKrHuSTOcY6daVOo7ji0jgb5tTjtZIXskaEzqYUV&#10;N23d0f6g81gW3hu4l8TS3DTRyRxOsk64OGkA4+b8eK9Du7eMytdHcJJVEZGeAO2PSrB0y3itxppY&#10;Tx9HwMbl64z7V2rEe7YtoyGikvbN7ie3DyQjyi2wbmjYfKcnsOa82tPD0j+JrexilEDLcCdFhDZR&#10;Q2SGJ45Fe1LBbW9vHBbeaVUCEkjJCdsn2qN9HjFxcPDcFTt7D72B60oVVBsLJo8Nt/CuoQ+JLq+t&#10;k1BWu5pYZ97boZYyx4x27Vvf8Im0BbTXtbGO4itnKBm8qKRW7HPYdwOldENJ1Ky1G8W1u4H3FHlS&#10;b5vLTk5Udjit3Sb6w1CK2uZ7eC6iRWVRMgYrn0PpXX9Y0D4JXseV2nwh0VLT+1NW8TQi5SQsi6dG&#10;WSIH+8Vw4HbNdl4K8IjTPD8VvaeINOuAty8lmytIVCvzzv5Ygg9elbviS80WaIwXEZhjdduYR5bq&#10;PqOo9q577PHb6frNra3X2nfCl5ayg4LbTg49GweRVTr88SJyT2OxGnXQQTzvayyQ42SW0mefx5zT&#10;7xzHaq0UZebaWjjPHA78d81wNj4il1g/Y7qZNkNq0oeNcMwAwd3+1msvU9cewu1SG4ErtEphKOwA&#10;bsV/rXnSbchJtq5z3j3U9Td52uUcSedmUP2B6EVwN7qTW0DOrIjyZA/eEfIfvJtHY16F4l1a4OnX&#10;Funl3E04Jnjmi3McDOATyK8qvZtP1JsS/wChIikEsM5fsBjsa7aUE9WiKjTRl2knkSXCHIXAce/W&#10;odU2/YVugw3SucjvgDFaWoWN+tsjy2WyJcgyKmNwI4zXP6mX+xLGBjk5PtXfTjfU5paG7oEl1ZqJ&#10;3bzE5WSIvuDKR3H61peENa+w6r9qt0kaNJPLfPAVHONzdutc9b3EKaJYX1lHIroBFdhm4znouOcG&#10;i/vY5rESKzxxz53RKSEIB6H2qnBMy5m1Y6PVdUurzVolku3utrFkDsWCkE5Kmtpr5pNJMzSIksU+&#10;6PPQ7h1/OvO7Z5Ehgm8zYqtlSeOO/wCFdBZT/bbW53Sx5jQOqL0PPTFctagtGdFOq72Op0TXGW5S&#10;5W3Z3PFwI8DgDkgHr613mi+LLXUglr9qZwuPLbbtYp2XHbrXhega49hqMaTMXiE+ZPUZGOPzrY06&#10;+l0nXFlGHaJiUVum0muHF4RPY6IVD6s0WT7RbRrIu1to3beSSDxXXaZH9svJFkDIfukZyM9q8t+F&#10;+rJeZnXhfLBUZ43dCP1rukvDY+JFEcwSOcsmWPJIwRx+deRD3dzZu6uie7jWxuIDEzG1LlDuPKOO&#10;R+Gapaawg1e7uhCu3UCI5Bu/1co7ke9WfEKT3mnvHEww5JTA+6w5BqhaRCe0Z7g7Z7lh5pX7scqD&#10;5WH1rVxSdzS7aNxLZrSaaGJQDIgkA9SK8+8daI00twbfy/OuIi7qo4Nd9bTSPapEUIkQF2OcgE9g&#10;fSsO+FvNJNMBOZIo96eVySD1AB9DQo8z5UifacurOK+Gsl5YzCKSCUsXUSggkhQCDXZR3Fldyzz2&#10;8kspA6KmNm3tjvXBah4hvNSsLhtGvv7PvIpBC7ynbnPU/WqWl6/q3h+xutNmvftt6E80Thw2Qeow&#10;Otd8MAt2cM8VJv3Ed1L4vhs7yaW9KfZYmCAYILH6/Wm2Gp2fivQtRtTPDamUOBIhICLnhlJ5zXnV&#10;zeLqujRyfavsd1MrlROhEYxnj/fPauV0/WIRpum6dDdNbzQOX1BGYhvnbA2f3j3INdccFGC5kjKU&#10;qr1uejv4UvfDrf8ACQf2xc3EausE8T4cf76/zrau7jw7JbkFp72SNsnLY/eHpj3rD1h5ovDB0HSd&#10;Qd5BcNN5ly5kMi7OQp/u8fhXJ+DLiW80Cz1+NmQpqhtGiY7t7jAB/Wt1eUdyeee6Oxn1fwHoUzyz&#10;WbXEqRpGts2JMSE9T3B981pX+g6fq+jyTWGpTaZdSLvSJZd0cbH7xwTwcdq8x+IGg2N/Pfaro8Ul&#10;tPp0qyXluGZmncN1X8eaTX4fEeoWtnq2kmSCSCMG6tC+xW7KyjucZohCTWjCXPdNM9Fm0VZLAW+j&#10;3UF3K0MaSBwPMYg/eQnn6jvXNa9pmqaLIvmXUkxmk/dPACEhzxtDfz71zvgQ+KNdstSkEOy7sSWj&#10;keVlbA7gHg816j4YOvaxbm3u9PmR0hWR1uVCtMB95+DxSc3B2epqpTj8aPMNSbxTbfaRqFp/aUkA&#10;Pko82142A4baR+lczpOpaxdaEzXGkXjLOHRpZAUjMjcEqe49jX0JPp2l+I7KWe6WRbt1GZXGxtuc&#10;df5U600HTf7Kg0CaTFtCQ0LlwXQ+5PHNaQq0l0LU6bPn/W7KTw3pOlRjUI7kzrmb7LFuaNT0X5uP&#10;yqLVfE/maxZWWoGayv0ASSIS+ZEwYYRh128Y4Br35/Dfh+5hvdHuLHdYyR7UlmRWkiIPRW7DPNcR&#10;rXwp1S0t5rfQIrO+AXeogiUSTDPBJPO4d62VSnN2Y3ThJXT1PPfD89wviW7ttSszNcxWzSKN24YA&#10;znPfpj61t2OoX0Mf2i3nitUktR5zSMQUYn7p45wKS78K6yDEuruLQxT7502Ok7r/ABLuwAcegNXd&#10;f0C+s7fR4ViuRaorrCp581GJbkjkH0zUzpRb90cYuOkjmdaj1DXLh7ezEkttA4Xzo1OOe5PUVp+F&#10;7iLUtTifTbVI5Yw0MqxoVQbeBg9yxB69a1vC99d6s15p9ta3VjbokaXYYcSbc4ccdcdq6PxFH4Lh&#10;t5tP0d5NO1CEJuSQ7Q3HJ92PUVHJfRoJThHfQ574la8lkba50m3FpdtCY5IwxUhhxlsetcVG1r4g&#10;1XT7HT7G9SQr/pKyuGWR8fNtPUE+leg+LvD8N1olu0TLLqOAyG6mAYrj+L1OO9eOSapLoPiKO4tJ&#10;n+2QSAgx8KCOp96uCfzMvd+JO56/bWen2mnPcR31qI4ArW8Z/vjh1dDyTjt7VU0jxHp1o0C+ZJbT&#10;i5MvnpEIw6/Xr1rj/CtpdeIbibUvKS4tQ2JYiR5inOS317Zr1D/hDdI8UQ6eYpbuwECNujuepB44&#10;X+D9aUrXSkNW+0zYg8Ua9ql1FcRXb3cMQ2O1sOAc/wAe7qaZ4h1nxBNeS2euuyWc0bCACMAsOxOP&#10;WtOXRP8AhH7FNB0uxW+ZmVtyyjgAck4781m6rp7anMy6pfWsb2ca+Uk0p3y7egUegNDavoRGEPkZ&#10;kNrDc6FFp99DHpixOoQpD88mBkY798+lU73XrHQvDFpe6fqlxLK7lZoXKrJGeRvwOTkiundTq9q1&#10;jrwvbaZ7Q/ZTGisfNHKqoXggj9K4SXwjZ+I7OexuIptKl024C26y5LSj72WJ+ZRnI9qqM421Y7R7&#10;luH4la1DocEd1aG3lYOxllOZpMH35A9sV0Xgjx9Y6nfwR3lmDcSkxoSvzh/6VyWreG4rwl7O9eXU&#10;JQq7bp8suM9Gxz0rK+F0OpaLqM88unm8vJXaTzmkChUAzuz61M1CaumT7FXvE9nvYLjUNMuLq58u&#10;BftG2NC3zFV71kXWrW+mW8K7E1Am4V4SvClwTkEHtg1wXj34g29grW+m3BlvGT99ISdsZPb3+tWf&#10;h54ocfY7hrF9RZQFSIQ5C/3iT9e9Zez5fesVCUpPlR6E/wBnuVaWGAGUlRJtOFQdSoHqB1zWdpZj&#10;bU57hoXPm7g+X+7x8v4Vpymb582uyScl5I923bn+VRwQQNc3MUBEcK/O8pb77gc4Pp2rknO9zrUW&#10;rXNHRXW2ktYpdsMWcMPQN61bsLJrCRkmQRP12r0xngn0NZs1jdeWJ2Vl/deaiNx06Zz2FY+peLb1&#10;rDUJt0N18wUPbjLkDqSD0FY06Mpas0eIUNEavi660+6gmtGEk11KPIZAcYPY59COtfNPxD8O67bn&#10;zNQnCwiXyraNm3sQOnI7eleqRX0mpeKIL6CSaKzlg3EZyGwe+enPetvxJp+m69pPlzOrCPlZIusb&#10;joc130m6T1RyfFJ8x8p3sNxbSlJoZYmHBWRcGqcm64LPLI5KqMEnJI9Oa9m+Jn2W4sHOtOi30GPI&#10;kh2n7Sg7MByjD9a8ju545pJRHGw5IBYckV6UJcyuYTST0LE1xpX9ixQ28Un9oY2sSuFOT0Dfl1qn&#10;c2+oafM9ncrJbSABmiJGfUdKhaFfKV1kV8g7kx932NPt5s24g2oF38n+I/j6VSjck6n4XWwvfF9n&#10;HdRvPZxv9qukVsM6RjdjJ7HGK7XQrHRfEHiq/wBY8TW8llZXh/4l0Nv8qhyciMD0xSfA/wAI6xNP&#10;Jr39n3I0maKW1ecIMFWUgsM9gcZPaneI7TUfDHhqxhubWdJbK6kYSOSRt4Az/Q1LnaVkbN8q0Na4&#10;03wdoCy/ZLS8vJmceWkyJtx7d8+9Raj421eOYTSztZ21sgjiiVFO4kdwePxrj/GHjWC/ktm0gyq0&#10;QyZZ41VpJCOTheMDtXLarfanqE0R1KSRmAwjOuGxVrXcwlKU9z2zTE1TVfBq6K9obWK5YXCzRA5n&#10;Uk5y3TGavWQ8RacILPVc+XJiURGMfMAdgQemAK8n03xlrFrpsKm7maCNNhRXxkemPwrqdC+IFvqo&#10;e2v7xEdN7I91IV2wKmdo46+mOtZu66Fc+lrHofh7xpAEu9HWIJDnzGF9GpR3Xsvpx710+va9o1rF&#10;JY2ttHfWkZEkkbwjysMvzhh/Fj1HpXjqKur6PLLslYy27XESREF1jA6tjkDHbqKzkuo9J8E6jcGx&#10;RykPDlsqAzdMZ69KlyBXtozX+Lcvh7R7bS5rfTbeSOYGT9ydshXPUHucdK8j1/Wn1XWE1T94sgAO&#10;2RtxyD/XvWp4j8RXfimxsrWeOWP7CixWkSLuPPB5HOK1tK+Efiu9t55ptPms44FDStcLswCM9Otb&#10;xhZXkVGjUnqx3hbw/q/xHs9VukvIIJbJU8qGQhdwJ5VQK7zwh8M5NG0eSz8Q6fawvqAEcbH5iOMh&#10;2I6H6VzngfTD4U1No9Yhl8pz5lrMrlShH8ZHRlr0LVddu7+2eXTr64kt4oG3yGMMGkPQDPT8yK5K&#10;06l+VbGt5U3ZI0NU+Hrz+BZNGu2tbeaOFFRogHkkUch8noPaqfhHwLPYR6Rf2Tto1zGgSWSWMtDc&#10;HufVc0nhbxI2rTRWt1c3V7fWtqYFUL5YUc53r3xn1rWub3UL+4trO+lFpYxx/uo5595lcDA298UR&#10;5mrMn209dDohqmm6lqEektoVvr895MDtktlQh1GHCsPbkZxmuP1vT9Bk1qeC18HWy3cCNKsCy7An&#10;YADpu/lV3w7ptz4bvFt2sbuRrx1Jn8wsI37hPTNUtQtr3QfF15NczRCa9mBtndBK8SYzjaeM/Wq5&#10;WtCbyT3IfBPhDUr7R511LTo7a0uZyP8ASpHUQs3AUoOvrmuwsfDmm6L9ljutInzZWv2ZgCfLYk/f&#10;XA6n1OeMVf0vVbT/AIR1bSK6jnu5pkLSr0Bz1YHoTz9Kd4gk1xNQvodS1Yw2qMv2bkNuX1IHQYzW&#10;dWTtYcqrexn61q+nro19qKaO93Laxr88UW5sZ+UKDxnI5I7Zqx4X1vQfEFnZ6lc6Fb296u5FhmQN&#10;njBGR1/HpWtpWo6DDBKun7NULwblRWKiJgeuehGexridc0dryS+1qCY6Ytkw3PAu2NGYZ6ZwT6gi&#10;oUW46PUhNdzY1HxXa6IoktrWKFASv2UH5o8H7hA6+1aV3rms6xpFo8emiBtxDxPlGhB6E+5ryrxk&#10;tnb38Js8zXMkaMUkBG7Bz17Z9a2fFni2VtNj1C7S4s1EPmb4yXaYrxjBIzT5HuCXu33N7Xn8RaLc&#10;NDJczywz2rJHDCSAH7FW6muNvNZv9L0aRNUuLpWj2yWxZslXXqWJ6AZxiuJ8X+NZdSewg065unit&#10;T5zyLuWRH74OegHaqviXxd/bvhSPTbW11G7mRT9quZwSXYngjHTA/Ot40W+hkuZ7I6fV/ikty1xK&#10;Lt/MWJWO35Q7/Q9axo/Hmpa5v0vUmjZ5l2rMqKjqD0Hy4zXDeFdJ1DUtct7W2gKTu+1BIhK5PTPH&#10;ety78D+KdJ1xGurMxTiQFiqeYsfzY3HHGBVvCRjuaxw7PYfB0a2ekR2DXsakA+V5q/8ALTOcN3AI&#10;rV1DWBHayyG1nj1GABvswkOZF77QOtcR/wAIl44dHuLNxb/Yk824nl+RJM9SpPTPpWjqun2OrSWG&#10;paDrV0t9p4TzcRZdZMchWz8yjnNcM6MU9wmnfVne3dw15otpfXNn9nd8MDAzBoyOOUPHeuH8TTNH&#10;rlvJeTSoJdyxTBSVXHcj04rornUrm6sYEvNaTULlhkTWx3Ek8YCj7x7msifTLjU7qxuJNWsntYI3&#10;hdHGfMJBJGzqD7iudRUnqQ1rfob+ga9cCCOa1ukuY0G3du2sT0OM8Ve1zWFntI7iS8mmDt5cqZII&#10;/Dvj1rjpdV+w6jDZyQWiRJArRICFL9jsHr65rbubqS3ZW8uyu4OJEZJQxx/dOOQe2KjWIpWeth1v&#10;qGjeHdWS2mZt8uczwuWLAjIBz92p5/GMmnWsdvbGH7CimIRyQjMYJ61HYyaBrE3lNDDbl0yPOxnf&#10;6Y7+1ct4nWOFzbMjm2b5DNANzx+59ehyKGpSfusJLmR297b6fBMNTi8qWWWNVDL80bE9j7isWxYW&#10;dvLcxszyTMGKR/KGI649c1x/9of2DfwR2txLd205UkH5Nqk849TjJrcsdaa1Z/tAe0tZGIjxHvLD&#10;1OfunFNuS+Iiz+R09lrzabcteQQOqvGUZHbO0npk+1bOk6taeWptCba42nNwxLAg+i+vtXP7oprS&#10;JbS7tpFLfP5y4wPb3qlLNb6fqUENxemInLRoZCVGT0oT0vcd1ayOv0fWLe3Q2TXUU4kbAldBu5PJ&#10;56Zq7pk1u8j6TbGRLeSUqzl8bD1+X61xNxp63mt2FvHLCIvMMswWbKgAcE8cc11OmXdrCDGpz5hI&#10;B+VQGH8/rVJ2DZXbNC91BhpSwyyx3emyKRIj7dwxwVKnqPevO7b4arpt5e69oNvb3kVxGVigkgaX&#10;7O5HG3HbFdT/AMI888d1It7MseFdSeQpz2HbNaW+9iEK6fPHFGibxFGxVSOm1h3NdFKpKBcU1qeO&#10;W0WvajFfW1vo+ovfwRE3UbIWDRjqyqf4R09q6DRdb8J6PoG+Ow059UVCxuJSjHIHCkZ+8Pp2r1K4&#10;s9Qv2juXubmGTyTCskB8vCHuSOvPavKtU+GbpNdzW2qWTQyPslS5t9hLn1xx+Nb+0jJaaCcekXYx&#10;NL8Vav4mM1w+o2lqbIErFLH5SzKf7rKMEj0rpdEuPDOpaGbWW8lnfBWWAudre3PPHtXE+LdA8UaT&#10;4bS0tb+5n0eCTc8cG3bHyPvAfeBPeue0maddTLX1nJbyxx7pGiJ2y/U+vvUyp3V4gqbtaJ3eoXHh&#10;LTtRijvdY1S5hhA/0edg/lD+6rEcj2NVbj4hWOkJeWuh3+nyWLcx7ozBcAd9h7+4rntQ1fQdfkFv&#10;Htt5wu1ZL1iWI7qZFGD9SK5VJdO0u4nhCreXEUp2xSNhkI6MrDqPbHNEYt7mbhK2r0Og1vWbrWNO&#10;W7s9VMU+4k2dzIy71/vKfu/UcV0nw2v59TsJU8QXhttOi/dgbfkYHt5g6H2NeVa1qV/eSmQxQqCQ&#10;NixhCv4DismXVLi1vZI4Lk2sbKN4GSjn0IrT2eliYR00R7umt21vpL2tg7XNnFLhGVA2OcA59akn&#10;a+1LR03aikEKtuLoz+YuPavNtC8QR2+lLeWrWzhVImiSfofdcZx71V1bxReSR2somhgS5bascbt+&#10;7I65A579qwVFp6FOLT8z1QaxBbyJaG6mu5p1yk2wlCO+M8A1BezNbvayW+oear8oTHsAxztx7e1c&#10;5Z6teWcljZWMdvFO4An8uTzIJOMhxknBPQ11P9g6zrxstRk0tLPTYmy80M6urKeA2zqCD1q4023r&#10;sbQouUjoU1zwtb6Y801p52p3EW2fc+zOKsa3b6GnhV42sbm4kuowY4II2zGhHBYnjFcx4x8KeE10&#10;hob3WVF6AJLVkkBEg/utj7prZ8LeJYLjTIvCcus29swgUwzSZK5H8BYc1UVY6uRcrVzg5fBdtrdp&#10;HdWGgsLe3IE09tN85TPIZG6n3BpNU8C6LcWkOoeE9PmsNTs33iO6vsLdKvXGRhW69CRXo2svf2Hk&#10;Xmn6xHYzx/LPEsBuoZ09FHf3rl9QF9cX8C2Wp6LCIv8ASPs8lvJHtJPJXeML+BroVRtaEcy2Rg2y&#10;aFYytq99oPimCSRAbhEEE8RB/iDIPmAPYjNaGu6bYalphvdNurXUUYhIQ8bIcH+FyBlW+v512Oq3&#10;2nLpMccmoQ3V5Om4LZsm0euSMAH2pdV1bQ7HQ7LUdEePULieIC4tpSYnVx2yud3PrWcptGnNFp6n&#10;B+GIbmzuImOlmGSLPl3rl1miPoHXI+mRWn4f8P3F8L7W55rq5uT5nN0VV9x7huOtWk8SNPMsn9mW&#10;2n3c7fvB9uY7vT5SBk+nSus8NXTQWM0NvA7TSkh4515Ge45INc+JqtRuXT1exxbfDuG10uO5hjIl&#10;jDBI3kAO5u/pn3qre+GZ9L8LHw3Htu2nzMIrkBZFY9SjDg13+rRNc6bFZSQJIZG27VkKNFjowYdK&#10;5eO1XUtZtrRkka6QFI45ZThj6k9OtKjXuiZJylyI8/074VrFD/aF79rQxYZrf5VIHYEHkj3Fdd4h&#10;XT7fwrBcWGh6i9vs2tvlbyEb/gHOc9Ca17o6jpMl3p2vaelo+3YvmSsVH+64zj6UttqWnRwnRrPU&#10;tRKyR7jFLafuoyOnzjqPrXYqt1qTP4XBaHBaPa6UqPbX9ndXMTxmfyrW88wOR/fDHFc7No/iPWnu&#10;G0MtJFHytp5wYov4817jY6ldWumG3+z6dZsEJSYRrMjeo2svy5+tcdqllo8t6zXqT2lw6/MwsPIU&#10;+hUocEe9L2ivsTKEW1c8gm+Hvjp5WjXw/fbyf4iMZ9M5wDXPy6LrNrdPb3Gn3UMyNtZWU8fjX0H4&#10;cN9MZI7JVms2Ux5u7dpI2x23hsr+IqSfw5am4a21bR57NAoIZLl5I1Hb72OK1VZX1FyR6aHnWm2W&#10;s6j4UEM2mw+ZDkJOYE3yqenznmuK17wvrlqnm31hOoQnhiSFGeo5x+Ve9alHofh6KIXkJ1GDhYvs&#10;iK0eD/fKk7ax9ajtYbdXsoB9nkBdbNZmO36HoDU+1V9iJpN3Wp43pes+ItJt2itdTubeKUAhNxxk&#10;dx711en6pN41SGy1nWLODUYhtjNxbu/2hfdl5z7UviKxlijSXVNGuNOt5JD5MtyMZPqCetX/AAnp&#10;0umySa/Yadp91YoCjrcMsqbvXkgqfTFVdWuKnyt+90O10SGPQ/D9vYa2ktvY8obzy0ktnb+Fs/fA&#10;PHpisuS08P6ZdyhYpvOJ3GI3JVHPZkZOcfWsbVfGFxcKtlFeaeluy7TaRSOQP94sv5c1e8H6fMt7&#10;eSSWom0+ZRtCYcq3fHdfas021qU25SctkM1ca3d3ttNpupXHmEfuVlUlSP7obv8AjTF0PVNeuZYN&#10;RmtbKSIfvl2NkN6nHK59s1qtqljb2g0sXH7hZQ0kM7GOYZ/udRWcmoaRcTs+i2N+PJfDzSSiWQc9&#10;BGOGA+tOLVtiPdTVj07RNDM1xdzWtxFa2sw+UD5Gxn0/rWT4h8CaGkxu47Zp5kIZ1R9xY+vPauja&#10;GM2wt7eQYiK75FzgYPQe9WrzSY5rtbi+jD7MGIRsRtHq2OteXHEOMrnoQi9UzifBuiaYq3W10jNw&#10;eUVSzAA9Ca3tLSLSftDXM7XsUSlljjB45rQg0+0s52urOEhcEhycE+oFWbK102S3L3lqqQs3JU/e&#10;+uK5q1ZTndi9nZHjnxGm0m9hjg0vSFiJY72IOWauMfwrqFlCl1NprW+8/Ix5A9OfevoPxpo+jPps&#10;jQ6dLLaRnkQgCQZ7Fq4yx8M2s2tWtzMLtIhzHHLcZCeny9vrXo0MSlDQeKSaTZz+n6DdyWl9cq6n&#10;dGOM4I454rL0bS/OZ4PLVWhByccuSe9fRegaNommIYZooJL6ReWkYHCnv9Kwdc8H29rqF3fWmDbS&#10;ADzOilvQetYrFLW5nTpwnDR6nlcOnwzDzmsjP8rZ2ymL7o5Jcc4H1qXw1aWt5ol0bgRF3k2wJASU&#10;Cj1b/Oa7G403Rl0b7PcxyRKy7HkyduCe+OfyrGsdIe1urhvtsDQM6iIQr8ioBj5RUe15ouw507Wa&#10;E06GxF5YxW9xFJIzNuWNMIjDjk9z9K09XvLqPQbn7TdSxwq37tQMHPfrV6PRIrfTvPjTyZVBWN9v&#10;TJ+96DFQ6ho8GvW1vC86xWikh5Ml3kx1PvS395mXLrzFJo86PeTtLu88hzF97A2j5iB1NYiaPPb3&#10;umTyeUip8+xEO5uOrGu+n0KH+y7NLGOWG1jdWQO2ZZ8HqR2HHetbULHUtUEpjsoYQY9sQ8s4H17/&#10;AE7Uue6NoQTXKzGvm87TBJKpcqvAHoai0yFVtA0dtlHyH+XJUexq1o+m3lmbi3voyscnyRvnJ6e/&#10;9K3fCaJD+7ljEaAkjb0b6muaXu6BFOOj6HDSaPZJ4mt78wfbIUO0RRN5bLnswxuYV2E+miRl0+ez&#10;FxA0iusUjYVhnsfUe9dXaXlgZw0ttA8p+VXeP5gPY1BrL2sVtN5DFUyCSxySf6VTqJx1BqPPzIwt&#10;XN4NKvVNu0MsTBooyQeB0P1pdPjtLjSbW68QWFzOjgo8xQgfRcdce9ZGoazdfZprk2LynzAuCcDH&#10;Tp1IrP8AF2sHRIBYWPh24m1B4DIzveM6sD/EqA/KozVYWk5SMa8rtJHWeGm0dZJ18PX8Frdpk+WD&#10;t81fV89T61xXjtmXShNJ4msiJpG221qMKmOoZz2ryqPU/EM0zyWCTRTxAhZIBtVAeoLGtHwVe+G7&#10;W6lvPF/2nUXRgYYi+YWbPzbwSCa9N4eUdTz5TlC/MrnsHgB9P1XwrD52rpqCPG6ny1+aNx0GTWHf&#10;T6OyJo+n6lqJkiy6wqQV3dTtTqT75rZ0PxB4fk+z2tp5KoXD2dpE6qpB4K7QM5Oe9VtZ8C6fea7L&#10;qJjitTO+2NpN58h89Rs61FOK5veCjZRabPNtV1q6k1WTR9QW8iSeVQTJkFIxyAM9K17ye5vtMnju&#10;ZIJ1tDm1+0Pvl2j+LrwK9NPgGxfUSmt3lhrFske9JJkZW+ikkHHtzWD4v0nwXY+HhpjmG3nuZiIk&#10;iASbB7tnnFb88Nje8FNO55Z8PNSur7XJbOFt8Uc6O4jTIRTwce1eh6nZR6dPaWck02ZGkGAvDjOV&#10;BHv61gaL4V0Sw1eLU9K8UNCsXy3Rkj2rjP3Bjr9a6/xysNhHBNbajALW8cMJmTdIB0+92zXPV5ZT&#10;FS5HNpMp6dfz3sEsNum8LAz7VOAhDYxVOC61bUL2WH53cRq0KeYERFH3t2ewrW8PxW0OpWdrZXUJ&#10;D742MZ353fNk1kanYvH4ingmkPlDdIzZA3D+Jf5cVxuylsdtLWDJvh/puq6lfzvO0j2YclpN3zsB&#10;1IHQex6V1epyQTaHHp9sskEcU5kZZnDOcHoWHH5VzR1rX9NupLKxtnjg2ZAZdzEEdT0AHtzVy2s7&#10;yPwrbzalKWMzv5zqAD16D0471M19qwoQUZXtqct4t8H6xeaizQpDAJcN5ok3decD3Arr9W0ueHTY&#10;vDy3G/zLRJJpk4LjGOvat/RyraVCkMLOsa5KllY+Wf4s9qg8RQQxzwWXnvFcXEY2rnIKnux9jVSq&#10;X3L92b5rHHw6Tb2om0ua3Vp2RXE5bZGPTPeu80G7a80GFJLKO0skbZ5wIXcRxkZ5I96yo7FpJ7ae&#10;RWuGaP8A1xHyrjggilurW+WEWF7HaTwsxeeW4l2CNOxAHP4Vk6nvanJWpNtOJcl0nw/Z3LavFqsc&#10;nkbiYkOUZiOhPQ49qX+x/Dtjp1zfR6fDe3l6AJs2oyFY8bWbgfhXERW8lvPfaXJbC7guXDQPggKu&#10;edmPaum1C9XVNCmtbeeWS5gxstQ2ZFIxjHqOK29rK61JU6kZamnaWn9mxLDb6bO0huFR4p5QVQHo&#10;QOmMd64zXLi1XX7611OO2azjm3C4Z9vlehTua3fh7d6tqOm39zqkaPNFcqI0LlpAo4wf88Vwnxau&#10;/tlvJZtHFbQrcs5ZjztB745JPOKINubRpGLnBtmrpdvp+m3U81jdCS9nm82N2bdv46gZ/XtXaaSL&#10;yS2C3UUc9xJMkkA4aJ+7Lk98V59pem3ETWTeHbASWEKiW4kd90mCuNpY8857V6F4MlvNQsop9Wge&#10;3Fhcn7PBxtA6fUn3onHW7OVRs+ZnU2GlRW+tPqVncJa2Eo2TuGJkBYcouOgHcmsO4uJvCuvsdSs9&#10;Q1IXTmK3uFkzA6ngKoA3Egetb2tzLpVpuhuHcSBj5JAQSZ5I9zWFpOoXuqW9slvYxxRA+ahkbM2e&#10;5UenatFKKWx2J90YXxU0GTWtOtI7C3t7eeKORmVRt/d+5PJbPY+lct4Gg1m+j02yxIkUdlcxMdvB&#10;GQMYr2CSSW7sGuYpImmklA2SrkPg9h36VlaHcX914zv55bVra3OFG2LZGxx/CP50qmJTpWLmrpO2&#10;qOI+H3hJvBPxIsri5RZo712t9wHzJuGc59Pau20iwntrrVbeC4ktkimkXeq8MpPK+3Brr76O14uZ&#10;o1eW3O9Cf4felmPmQXMMEUbJuEodRjcW+9k968ypV59TZWettzkJNJntbO6t4y9tdy7Wik5wmOOM&#10;c8j0q7ok0KPaOQFcIyu/8L+uK07q4RrdZpG+ZWCD/Cudmi3awlrCrAwp8q54B68D1OawhJyTQct9&#10;Tclm09LzebeMiQHcx/hOODWh4deOKxNxZzx3oVCspY8E/wB3Hb3rlNXmd7G40z7My3EkJ5yN2R7n&#10;pTPBsN3oxS0luY47x7Yu6Bt67x/C1aSptQ5hSex3mnrpf2qO48kyGY7kI/5ZsOq+3FN8V28ikGzV&#10;THkFmdsDn+tM0u8tLieRUjFvJLCPtESj5Tz99Sf6VevTJ9nKNErQqQFY9+OOP60ruw4tXOfs3uo7&#10;a7hVllkhXzApHOPb/GrOmarLMkbNHZqigKFKsWfPfOcH3rD1y5n0/V4oxFJA06YWYn06KR6Vd02S&#10;Hd5Vw3lRuOXBB2P3X6d81StBjnTRsTNFFD5lywfcclBwwxnB+gqvZajHMsTCAlym3cRgZ9RVqKSx&#10;uvD0s0sPny25aMFR09/pXIW881jeQWv2hnebOAF/dqQf60pWsJp2udzBkRyKm0kqMlud3/16Bk2a&#10;+Xu8xXCtj+6fWqOk3Hl35CyBY2X94hXlK0oU8tLmEsS0nTnr6ZrN6lRMqeLT47uU+SrzfdkbZ95S&#10;OB71yNha30tvcFYvsiRsyoFcYKn7u4V1csn+kLazqwDHaxUfdce9WIreLaMIjn7rELy3uaqm/daZ&#10;fN0Z5L4mHiAvbSx3llEhRZEeacLsYHGV4+Y+1bPgzU/7Vu1g1RbMyyrLCksBAEhxk5A6HI9s11Hi&#10;C3sfIinm02K5aEtGqgfMuOePQ1h+HY/Cmnz/AGyzs1j1P7aWmU7gzqe4HTiuyC5qZzVFBSTRiR6b&#10;9gGs3ckYtp47WRVaI8YJ9P8AOa5fVI911pbCPlmjAYg4X1wB1Jr1HU7Zj58KsJTLMrMwxiJSfu1z&#10;3ibRL1/FaF7VIrWARtHcd8gc4HSsIztI6FFSTPJ9faS31m4uGWSRA3KK2Gx2yfWub13QZ7+7vW0t&#10;ZGEXzvH5ZDKD3J6GvVNS0KzuNds1YGSeaRl56euaw/ENtPBr9vAsVx5M87W8joDhEf5dznoOcYrv&#10;oYhOyMJUep5p4Y1a+hsrrR79i1orBljf76N/s/1FM1yP7VM00kUUMEaAqEUIhGP5mtTT/DU0gv4b&#10;ia4hKzhAyRbsuCRyeoB9aPFdiYNPhWKN/KZdpc9WK8Mfr/SvRUlzWRxeztI5SPUZbeMRiOMA5ZlA&#10;4IHAH4inX02nX+nR/ZUa1lUH9wWyr+u09h7Gobq3k3rGFQHA5JyTnoPYVQNjeZKx5DI21o+9dPJf&#10;YyVN7o6LRrkzxWbXVvHm1Pky7/ulW4XNIs6295dW8RB4KDHce1YUbTW9wYZtu443AHPA/rWwdNnk&#10;cXcKu4udqQBf4ie3+eKynC244JxZBqsss9ytw0aoQgIVVwKdFqDSXn+kmRimFZw/zfSup1Lwbq8B&#10;sl2R3FxNCQttbvmTcv3gR6/Suem0u7tLNJr63dLuO5aKWGVdpK43Dd/KlaMomlpbntPwA1aO41D+&#10;zJJWDb90RboeOQf0r2fxBPG7hZIgWXbN5g6/Kea8G+F9tpd7dfbtKjurVrVVNzvQ/upD3Hqv15r2&#10;0axYwWyG8uku5EzCLa2jbdhu7EjCrXzdeg/buy0O2nNezOhvLuZtAU2yhTGwkimYcdOQfrWNaXqy&#10;/wBn6nbyLHbTSFbuM/MUYZy9ZGpeLW0u1NvbXFo0V3MsEb78tbSfwkDuOx4rE1+WPTNJ1KKTWnS7&#10;mjDXEMbrtY93BHKH0/Wt4YTmikzH609onax+INKtddNnaXzzSGPKtuBRQc43HsP1rz3xz460O2ne&#10;S3nkttaRvKWTcfLIPH0IzXM+HH8S3GmPo3hqGCVrcf6TfXhQkZ5x68j8qzNT8D69cajv8USQvZW2&#10;yVkifG6Inko3Rv6V10sNGDMr1Kl7vQ7Lw7HNrQu9N1QxtrNvEy3CkgLKrc5HbpjBqTwbpNhoco0+&#10;OyaaObclxPJH5jxBh94N04PT0rh/H0OqeFdciubG4uPsN7bCFDLMsjGHphtvQj86r6J4rW1CafdX&#10;U9rptwrRedH93cBwxJ+YAntXeotK6MZOVPRbHonirxVpunQR2d5JFi2BjUso3EKMZXHYj9a5Lw1e&#10;+F5bS5sZII1S6lE8ExX97jOc59B6V5jr+sz63ezzySCQxSoqRMCTcY7DHQYqhrNzfyXLXoghgjRv&#10;mSAnbHkfcB/pUSoOStcT52tGe9X3iLQ7qRBp+sWkWoxJlEljJRhjBU9Mf0qPT/GWk6dFLDNpls8F&#10;2vmFI5V3eaP4x2A74r5zt1vr4hrNGkZEIcj+EZrqfB13BrXiq30vXZnto3jbYBGAoKLnkHoTisnh&#10;nHqS4y+0z23wf4osrydLe3u4oru5cbljj3RsR1GfX9Kqw+G31XVJrmXV5VvZL9o7VduYGcDIxjkk&#10;D1GK4b4i2i+GZ9Bv9AkfzpYkeMA5IJGSML3rp/Aus3V9bx6tZ6fcQ6tcXhSS8YgxRMB02dVY889K&#10;FFxXMmaLmj7y1R0unXWpaJqFloWpacwvySHkeQBHQH+Ienoe9alrJNpHiCKz8ye3eVTPCWfKSIxw&#10;YyfXuPas3xFNLr7302qQyRyWlwkNrOzg+fkcE47Zzx7Uy71W8srmNNUtT9jiRIhKQCGf1U9jXLOV&#10;wm+Z3OgvbuZbaXSxIGhhEjzTMmWQnkbfb2rQtNa0SOS0tNXhmu5pYxJBxhl45BI4P+NcZ4zl/si1&#10;sI7ieVIruaR2foYhjo38xTvBsi3Ph9ZmvBdQ6d8kZjGGZCcgnPYmo5W7Mm9nud5bSv8Abr1reM3d&#10;ukyPGhGQE9Cehx3qX7colctABJvLJGSQGyeqnqPWuW0XWJLaylsb1G+0K/nokLfMVPbHcZq/Jr2l&#10;zwXzTW0k4sgCWiOx4WPqfT1q15D9rd6nR372+rSvbPp4vraRSpZpCBC3qB69K5HTvBuuafrXl3Gp&#10;X1zmRjbushYWwxkZ9gOKveHPEekXFh9rhkt7P7SxPkrJuWRR1XnlWP6VreE9Skvo9PuZLcaZukaS&#10;1TzPneMHALZPr2rRTktjanXSWup5/wCLNUsl1oWF3e6hZC1Uq1xsJaVj1JXjOfavKfiZeQ3et/ar&#10;Tyv3Y3GaEEBvQ7T0+les/GDXtNe6l1C5s0uJ7iTyWCkiRSvBO0dcD0rzybTvBMRSa4juJLeWM7GU&#10;kZk54Iz19q7qLUleQ5VIt+Ry1v41kklhtmheWCKIK7A5klY+tJ4m8N4jtb2zVla6UutsW3NEOuGI&#10;/OsS7hbTLySbT1VQwKoJVyVB74PQ12+peINL0/wzDa2MULXrQhZ5M8BwOSD6mtfZqMroiLjDYf8A&#10;CjW1t7uPTzbwyebC8bPK+0YPXcB19ie9X7rxnrFr4iutLtbyS4aWWNIRIw2NjjDE8j868ttdcuEn&#10;lkRyhbhhGSu9fQ46j2puqao0kxnhAjHVeOhPpSlSUnchpyZ7roPi7UHe62yLhZdknknfhicEA966&#10;HVdDh8Q3Mu3WEFxYRBgqt/ERkDHcmvnXwbeTrfw2tnqtzp0MjqZWDdW+lemeLNSj0O3OkaTqnm6b&#10;cTxvdTxr++3L1+b+lZKiovQuN4lnTdZ8TaZHHNrDGGzh3qJ5gflJ+U7ce3FWDayW+7UdI1GW7S4R&#10;sFiWPr8uetZeh3I1uG1hvI55EuLo28KuymQg/wAcmTj8QKf41nOhq+kLHJDf2UzPE2cCOIDGTjgj&#10;NZSjzPlLjq9EdBPqn22SC4hkuY79beKEoyAq3dm46Hvim3mp3un6xJNDAjpDCIAYkA813Hyq2egG&#10;enWqPgWHTNVWDU0eVtQCK00M54jbdglMdj1+ldC97CulbvPmBkvW3w3USgyKWG50I5BHargoLQpQ&#10;11PFzoer6jqhjk0u5aSacjzo0LJ1+YDA5Ne+/Cixj8N6Q8H2UPPkmLz12iNOm4g8j8ao+CtPvF/t&#10;TUPDWpeY8yyJBCX/ANRI3U7ScE47j1rptI1tdL0Oz0LXtNhDuivMw5ecg8rnuD6VNWqmrI2lKNOO&#10;h0F7Jpkolukv4riMMizzRfMFyPvZ7kVDYafpdp9osReJcmVMxyxuDuU9Cw6rVXxBq9gYJtJsTFpp&#10;IGbRGQPEOu3Fcjr/AIssrafTbdbdFm+5cXMA/eIAe+OpNc8kuhy/WHsjq9W0m0huZbfUJrpgYjbw&#10;hJNwOOwPaud+HugXNneX9reaHPLaCLfHekeXHnJ3D5vv8dMVPf37GXzrJDco7/6FbR/wkDGOc+/F&#10;bX/CVSa/HLo9yZ4wtqPL8zKyQuOCpHTr361pTqWT0KVTyOc8WeFYbHSReWULXNo6SPIu4J5IHPPr&#10;n0HeuU8O6lqFppUH2mG4mtLuPEWItscYBxw56+9erWs1hJaQ6bCss9xbxHzUkIwxHBI/vU6O1XTA&#10;i2uhidcEmEDKRjOec8DPWtVNNe8i4tdT578f+GdR1C/kisYoltY/md+o3+u7vXmmu6HcaZzNcIAT&#10;wqr976V9g6hNoWpaYst1Gsd9NKYjFE/liMEYA29z715H8cvCpvLfRYNJjJjtomi+WHAHOTvbHLds&#10;110qkdhO0nZI+fLdzDdAmTETZV8jPBq5DZ6dLb3ElxeGC4RwIYRET5vvuHAx7171oXwR0KRtJXUN&#10;WuRLdRhbowRrstpGHylieCo/M1Ne/Ae0k1C6C63DbxW6hYw4P7xh1J44BrRVafcPZx/m1PD7XVtS&#10;s7Ka0tryVYJCpaEudvHoM8fhT9X8Z+KtQ05tIvtcvJtPOGNuzApkdB0zXcXvwi8TXeqakNE06aW2&#10;tYjKpb5fNA6lM9QK80utNube9Md5DKChwykYwfehQi3dEyoyKEEpMjK2Tk/L2A+tdr8RtHvtPtLS&#10;5uEEdtJGptJSOJjt5we+K41bK5klkaOPeqfM+P4RUl7cz3EMaXM9xcbPlTzJCwQeignA/Cr5WQ4t&#10;LYdPeym3W3ViIV+YA8kNjk1faS1/syCaOByR99nAGfoKzI5FV0Zow4HVW6MPQ10F9pTw+Fm8XXlp&#10;FaWd7I8FhDGuFkkX7wUE5KgdT2qZLUXLoVp9dS1to30jULn7RkoyOChiyOWUjrnpW18PvD/i3xlq&#10;KeGbK6l8u5ypSXiPHU5Paq3wp8L3Os6qL6fR73ULC3I8xLd0Qgn7ufM4Kk8V9OwXbWNnbTW+m6dZ&#10;SxYMLW90jG2O3ayv3GevPFZSnGn01N0oU1zSMb4c+Frbwxolz4d8QaNYS3lldo/25wBISR9w9iF9&#10;R1GK7WLxXZ3mo3EDCK6Nlb7vLxtM4BwMNn5se/biuYt/HNrb6quhxW41W8LjNxCA6PIRkKCRgmsT&#10;xFPNDrcRkspIdXmRnKqfLWAA8x4xg9QfSue8qmplOq6j8j0XUNC0/wAR6fZveW+m3FzcRlIYRGcR&#10;Rbt3PPrWPqWlasusajoGk+HYbUxgGWCJ926IDqo78c+tUdK1jXLSXS1ttLni1OYgZf8A5bL3IxwB&#10;VDV/iJqy+LTDc3EFnJHKVllmHCr0xvXnac+9KLls0DnJaD7bRtF/tYmVl09Xg8yPzFKtO3QqSPu9&#10;OM1PL4XTVPEmnLLcJa28StDbsifMzYyVxnPTjI9K6GCKxk8BW+tazc20j6hKVjZnBaBcnaG7jJHH&#10;FZF34osrLTzZ395FiBl+x741AYqw5JHIzyM8VtGpyDlUWzOi8LeHGGjS287xbZEYrbzz4AIyEZVP&#10;c/Wqet+EdFv9OP24taXFrC0kqbP3ucdOTz04pth430vVNVFhCGtpTMP3EcJfa3UDLc4z6VZt77Vp&#10;tQabVdRsLguHDQEgmPj5CT3BPWueWIZPtJN6HN3vhexjs/tmjXczfboovNtHQ71AbB5/hNZes+HL&#10;y8S+uvCzXBuLbfFcGeYH5APbg+xroBqlqWiluJ8RyllcwLlYsdS2OvfFULeFtFvI7zToXSynmzLg&#10;sWbnhsH1FT7Ry3KUr7nm2heIPEHhXUphFttLpI8TRsNzMT/CV+leh2niLS9al0uO+tbdWnC/aLht&#10;wZXPt0PTikX4d6L4g8WanqT3V5YrJmUvjcqZ7sOp+gqW08J6fpXiBLHW3nu4Pk2XCPh1Uf7P09e1&#10;dLlBxuX7OOjbGWvg3Q18Q6vJPNNOv2lDaXFxNxLHgbhs7EHoR2qDxvZ6nq2kXWgW+npN5ZP2dgAp&#10;jhbjO48DGK6PVNMm/ts3Gn6MElkz9imN2I8Afd+98oOOa5pvDWvXl2trrWrSQ3UkjPdkXKttxyo2&#10;oc49cZGK0jJNq4p8zW+h5X4H8MGfWJvKMM72cn70zcIMHBBPQgn866z4XxjQfE+s3MkllHBJK8O1&#10;IxKwkzwF/ur1HSuk0/UtB0+xuLd7RLAsfLuZ5VxGw7t7nIGKd8PfFtrJq1x9gt7dhDGwkuygOFLA&#10;bumeeK3lU5UyVVXMrHQ6vaWl7LZ/aLj+zZ5WEixW8IQsQQVIz1B9Ks3moXg06b7P9j+04cBXbDBv&#10;933x1rb1k2l5JJDfT/b7vyw3mIu3Yvt7YrE0JtOs9NvIbWITanj97M5BAiY4GfQ15dWu5S1ehDmp&#10;bszdNsdY16wWPUVeCKZEjE7SHDHPOADhlHoarS+CZdP1GWKCSz85gZI4kLK0m0dVPRCfSuth1TSt&#10;P0pWmSKCBYRHIVXcRjnOaqXV/o/iS1W80u/mheBQ1uUI2kDqCOtSqkdkDqRvaKOO07w9p8UrxXFh&#10;eBDG5heOYqY5CDhiB6GsrR9MuLy+W4kmaR7OVRJ/fjXH3wvp3Ndzpc8s+pSLJqELRoAjKRj5sfeO&#10;O30rkfF/grU7uMXnh/UBco0xee0JMZcY5w45xxzUx992LjNyauP8e6O2nwS6nNKgvGRW0vyNsqzk&#10;nDqccgY5xx1rF8IaoqoJoYZo9QVHZ9hwkgx1XsvPWp/h14C8YXk0kepeZpdrcfMN/wB51zyik89O&#10;+K6yfwhfaS1z4fhWNLX7R5kCqwZOQMqznkZ/ma6KtKCjvqU4cq95mLo9pGskV5r7oJJGDxFTxknn&#10;9K6+a68N6loracumW11NnarFDvDdzu6fnXN+J9CWKBJ7fbIyyYNtH0XA5/WqfhLxDO+qzaZeR/vG&#10;wyqoAwPQj1rhtJPmQm+bRGpd+D9J1fzbGw8ubyFwkbTAeWQc4yOmeapajpuk2M1laXIlnkLlHiBJ&#10;TOMqoHt6jrXYyeHRe3E9xpN/HpzsF2AgYdR1X35z1rM8VXF9DbWOiv8AZ8pKJUu2QF4yxxjcOcYy&#10;cGtZSbVjNt9zl7OxxriafPPFE8+PKaUMvPUYOcexq7qGnyQ3Re5vAEgRlPTt1wT71k3uuxtqyWN3&#10;D50zS7Y2ZNqgDqwqPxDe3qXT2M0sclpcHEb+XuLH0yOVP14rDld7C1drI3m1yWbTrG1sAJoWY7ti&#10;5YA9fc0y01KO+kuLW6sJ4YLddy3POOD/AHR1qxoltbJpMVrcCK08pT5t2g3PtxxwPes/UP7U1WKx&#10;h8KC3Cwk+Wgl3JPt5JYk8E+9NwTWg1T1tuzr4ddeG3lt7hI2im2AyL8q7exB9RWjouqQzXVwWs18&#10;q3wkhkPMS8DP19685udP1LVoYdWHl6W3nmO4RN0rQMF+8UHBXPcc1v3Q03SdMttS859R82Hy9QjW&#10;Q/P/ALY9CDjHtVxjbdjlDlV2zuVa3k3TJqjNawzEFF3bT7A9qlurHT5tClOqNOlvOMwSxnnNcdJJ&#10;qN6Ba6QkMlq0Syv5RyJFx1x1BrftdI1qVtOkubmEW4iEcccUhAiHbcrfrVa3ISdmyFfDuhvpTWoh&#10;nurL+IZOef4vce9XLXwrpmmq0VnbQRWM0AUwOoMZf1A6qfx5rH1i/wBTsbl7OW7juiz4UW5x09M9&#10;vajUtfvYoTDe2bwfulCxyj72D1yO9V7Rocas0tCb/hCtPtY76ZbCE7sJtVBht38hXm7/AAfOqa3I&#10;0N0dK3Tb/PTc8ar6ZHINep6P4guhYXN5NbRPhsIJFYEgdSB61rv4ksGsEaYZa4GxljOE4/rTVazv&#10;1L9tb4kfOF38HtVh8ReTqWrJFYMWMFzMCEmA6DPasl/AMbai1gS9oNzEyv8AOremOmRX0ppNvPdm&#10;S3uLk/YdxaOJ13YPtniqWuaZpeVS7kgCmQBcDJB9TitfbSb3K5o6cx5Xo/wt0yHSopv7Nla44ImK&#10;Fo5T78/L+Ncj4q+D+pTRXOsaVY+SEf8A1ULP1+vavpnT5fDsGmBNcAu/LIKB5XVRj0xjP41wHxku&#10;9HvLy0l0rxDe6fYIN1wLdsOmOgGf60QUlK9y6k4cyPFbPwT4rhSAyWzw+XEI5EimVWYHqSa9E+Fc&#10;E+iRXOl3qqigl1ZbncrjvwPut+lM8JW0WtxTtpGranERIQr3For+cv8AeDdj05FX/wDhEYI5xcax&#10;b393dRHcLlWZHA9yMZH1rsaujR+6trEV34i8O3MDRafo9nqESSEFp22NGc8gkZzUeqbvELQf2ToG&#10;l2s1ouFYXRD/AFXOM/jVjStHj1nxPPJpLQLHJgzLAIkkyB6Hkk+1aC6aNG1c3NhKZpWGy4ivowCo&#10;9OOp9xWPuxYowfKrsw9NuPEelazs1S/aPzF2mO6G4Rv2O7BCj3otb7xLPryT6lc2sVvbMcMtyjQu&#10;hPTcM/57Vpa1NbxzmzuLWOS8YCaAiJnAPbv0+ual8NtqmoWTxaz4fgilYkRuyL5L/VBzWiatciMf&#10;e22MrxL4djur3+1dCtmuzDmX7OqxyRSLnk5XAP5VqeGY9Oh8LXjNoc3nZIKxx+V5BbqVB5qPXLfV&#10;LS1c6Lo8U1xax+ZNa2Umx2U9Sg/DpSfDjxtYXwuLO5iuYJpFKPHcQlimOeeTxWFWb5TWitWirf6a&#10;olWJrhZk4LLGpDH6k12/hpIIAw+znckZ5Y9vrUV//rIZD5QRW2MVBGe4ODUoEcUEqrL5sjAkHbjI&#10;xXl4jEe0SRtB8tzIt5IdSku3H2grLLw0fy5x0FVNf8MXKn+0tJ1K4ac4zGYwCn+63+NTwXi6bamV&#10;d2/nA2/K31/xrl/Evjaey0gQ6jfRWVxKd0fkAsWGenHenRm27JGbqKC03Og1K41jXbCI6mZZ54I9&#10;nnhFjlYDscDBrMurZbnT5LHz7w/xDYwWVT+Aw1QfDv4neHLXUU024XVpJrnAM9yUZIm+g5Ir0TVd&#10;J0e9j+3wbfMxu8yzlG1x3+jfSvQhLldmErONzzPRNbhF4/h3XL42SwJvjlki+Xb7t1zXQavb6VLZ&#10;RNpuqQ3lzsVUKXZXzEPba1N1240DUrtbLw7rAa4Cbit0wMgI6gccHPY1la1cTXKu0lxpwnhiC5k0&#10;ry23dg7KB/30K0d3ZxIUk42OcvLf7dfyWdsJrKVcl5RIY45CP4WXpn3rNg1aW31JtO1LXrjZCu2J&#10;CHlT/d68V01h/avmW8mpWohSVseZGfNRvo+MGsXU7fT7nWpY7u3uGSTMUlt5flv/ALyseM/TNUle&#10;WpEouNh+nxaZ5d1NJqTWKsQQi6eZVkPbKgj9ahg0vV7uVfspAeX/AFTLD5at/wABBOKp3WlaTYBb&#10;dtW1CzldgkQ89JG9ge3510S6Zc6K1u95eTXCSp80IcLIy9iOmPrTl7quXBK+uxxPi7w7d6jfw2tz&#10;qk3nQr8kdxcs8an/AGd33a57UfBup29nHlSY7iQKETd5W71Jziu6t9XsYtSujb+DLzULdTukmvpG&#10;3gfgcVzfj7xJdTRwG0E1tbZGEWUbQPTb1raMna1jlnaPTc557bU/C7PY6tp0yM6krvBUfVG6GtSD&#10;xhoR8MvZwXl/pt8ykPmIybz2wy4wPrW1B4n03xZo6ab4kuJJZ4IfKhAYJ5S4+9k9a8tu7WOG6lhW&#10;dJfLYhXTlWA75oiuZ6hVWvKtmbuh+KdWstOeBYrC+g8zeRdWqyyKf9lzytW7/Wbe9YzxadHY2064&#10;kW3X5kYdSQD+tUI9ejNhDa3mjWshhUqLmEmORx23dmx61hPPN58jDcgfsOBj0PrV8mpLfQ+z7e3m&#10;LySOjxoXyGOMt3zgVRNzqUzPJEvnwRPgKnoO5rpJkaI7e/fFNTy1gmiiiiAIzgpwDXyt27I9a6sU&#10;oblbtf3oOMYGf4fwpuy3vI2spISYsDKjjn61Jpxjis5ZGwWJPpnH0qLS5jNcTSBSgxnFRKNmHPoJ&#10;qU0NvZG1vJGMHmLlhkdOgOOtZWrW51a7kaGZFYRrmTYQp/rmte9aF4yDsDuCRg9fQ1Bp3lxW6Qvt&#10;Lk/ePX61am7WFUje1ypeSWFraeZcyI07pumLZycds+mK1NUkb7FbXqOir5Q8tQeFGOMVzmtWyXGr&#10;NBJuCydXc9vT2rSjtg4hhiuAkaJ908gegpS5rmSjyT02ILDTZru6NzqElpNanBSA8tn1PtTZbOO3&#10;dxDChhV8kqQAn0xwKsxW+5yXiZrdshm6KfbHWq97C9nY/wClwLFatMHFuRneR0xit6UXtc0TutS1&#10;J4g06ydILuG1nTjy7czbix/2jilivLdkk1C9jRWY7ljiXCqP7oHpWB9pupdfSPTY5Yo5UJnOwKF9&#10;hn+dbBgnmQQ+XEUJ5Z1zj3HvXZPljFI54x95robema19ps1v2gSOPdgBI8MAParD+I4JlO9WBI78&#10;bvr6Vzd7LeWlr5On2clwAcO5HTPf0pWjkZVG4KNoBG3Jz/hXLN2NFBrc1tT1JJLFJJVgto93ySQ/&#10;vWf3PtUZuIrFImuWYhwSu1eCSO4qF9LAs4pFQMgJGwNj8sdKsNPELG3t3ZvMJKkHsB0zUzi2kzRd&#10;mMj1GTyQbYspU8vJ8xI9AD92s2+uZpmMDTNjurHOT71Y1l4NPhVIeJ5jyq85rnp547X5p5SZHG7A&#10;HQentWUo66Ez0RH4huJP7NYeYFaEZDBsFfw7mue8JarcX19cKZpI5kg2NeEgySK3Bznr9Ko+IdUh&#10;8/eQtxIvLJu4C+n1p8DWpWHUbZorEzjaArblI/ujNethIcq1OPEPmVluTa3d6tZeDf7Hs4kWHzGR&#10;jCmZJT1Jbjg1R+F0fhuKzu9U8RaPHey2jFIrdpGZpn7Hb0OPTvUPjHU/38Qjvp3d0LMUAXce5C/4&#10;1yf/AAkiLZGzt7fdIGLB95Gx/wC9x1Ner8UTnqJtJI9o0PxBpOrWd009lp3hm1teZLkWgDnHUKT1&#10;b2p+u/EqGCKBfC95NfQzISzvCA4XvuUV8/yahc3UUlvcO37zDbi52Lj/AGe5qLw7qUWk6tBetCt1&#10;DG25raSQ4kPqQOw7Vyzw+tzPle7PetQ1jV7zw5Jc/Z44reTEkUrKwMLjggE8kmvPI9E8Sa7qb3k0&#10;TG2gCtPOxC/JnG4Dq34Va0bxq2uzy6JPLb2kmqXK+XPLG0gh9AcdB2FdprGtfZvEFvo815YaffJG&#10;Yzdoh2OMdlHTOM56Vin7P3bHRBwceW2pePgPTrLSbuQJqepuiI1v8vlRybvYHJ5qZ9Fvv+EIQavp&#10;v2e+SUxxpJkMi54GO3Brl9D8R65deNIfs9zNLaxllWXdw+OO/QV6JomtXEmjXiX0sAlViyNGd5Hu&#10;TXPVnKNjop04xkk0Ufhx4eOmylZFCt54kZW5ZMjGB+NP8dwx2PimC8+xxS+SC+JOhYnk471qeB7o&#10;MLqR4XWSVPM85jndhuAc9PatLx3ZrfvbeWoZSvXHWvPqTftNTqo8qckc/wCdqEdpCj27zRzlf3ZQ&#10;EgE/eFdDqNoW8JXEO1GO1gpYdMjpWW1ncyWSxiSVJQ4HLZxj09K6SztUk0qaOWRg5BVQTn5qiU3Z&#10;EpNTUjmvB1nLYaSkFxMksjjDPEDhvTArS1m1j+0zyeRBdSx24jjaQ4UOvI9z16Vo6XabZ4o4iGkV&#10;MHPQNjoK0HtY7qMwzRh9jDcPQ/hUyqO9xxSi2croVtcsTEZpIo5JGdsKMnP8PqKt+K9NFnZtNp+m&#10;xzXjMFjEzAl29AfeurmsY7EIiRiV+N+3lvwP0qvqtnLcIm2YIY3LqMZypGOlKL11EmkzkbDQblr6&#10;SKOa4tJLq2ZZLlGA8tsf6tR0AHOSOa56PwyqxzaoL27tGDBAsKhd7Dglm6j1r0uW1uNN0yK4iImk&#10;U5VoxxtPXj1pxsba709RMAAzcg9znv6Vt7TkJjK71R598ONJu7PR729s5LqCIzMZTJ80kzA/w+in&#10;rXPfEW70ifULnd4XS4u2QlJGnYkv/eCDtXrOj6ZLa6zcLuxYzfL5Qb5j/tZ7Uy70W1t9clu202O3&#10;uERTHeM+HT1UE8AU6VW0uZlxSjzI8F+Ht5rf/CwbRb6xkh+1W00W1wVU4QkHb611PgZvEP8Awm32&#10;nUI9sLwNGu5hlyCMHGc9PWu78UXb2etabcfYmup5rnc97JDumVcYC7v7uaxLWxgtvigLiKDc0cDF&#10;5u24nIrrqTUkc1SjFptI7q/sZNV1IWL5ijjVGR5FwG+lLfeH7BNQgb7RIk1rbGLMb9Oc5/xqwtxJ&#10;9oa7lfzJE27UB+6M1Q+0wzai0tw7Jl2eXaeM44z+lcCq20NoNqJk6+JGntZAZobiDGEBAypPUn3H&#10;OK0TdRJ5cebh7ZszKd2dpP8ADWRr115k5usB5UHmBc/dJG0A+pxVewm+0LGlwsO8FZsCU/Inp9SK&#10;zldoU5K52sCi6s5FLxoWX+JuSvt68VOEf7JEVkyI1MeABj2Nc2+oW7oq24eFrf8A1a/eLIeozWrp&#10;U+7RJUR455GIYAn044HaueHY1T0Q5YVe3NvMU2K4bcOoPfNYE11qem6zcXRicokDPb46ZziuhZZr&#10;d4XudpZ1WSRAPzB96o315cXF5NbLb7IZyR5jfdweMV0UkoSCVmtTnLy4lvBFqMk22edSGI6Y9Sfr&#10;TfCFrHPcXoRbiS4TdHIyNkqT0OT2NQ+KFm0+d7NrSQwBd2VXaVX29eau/DuXT7e4l0+08yeWRfMc&#10;+QYl2Nzhs/eNdc7OJDi0jUu9M1GawhliRxd2p3RckeaO+7HSu30i5W8s1S/t2E+wLJCg4GO+aisr&#10;4tEkFvGsrcorGPlfZvp61fSNbc+ZLuSQ48yM9eO4rmUVYcraOxyXxB8PXGoWyXFhcDzbOQDZIT+8&#10;ibquf880mjWNuwuLFoSLTgJkbjtxxnvnNdLcSLdRSwchJAQexA9KwYUXS5Fb7c5DAxupOCV7Nk+l&#10;KzkaOonE09MZbeQWjIAjxmNweAD2rj/Ecc1sktqcAxyFopAMNitfUZ7qG4ikwHErBcg5+hrP8aSv&#10;czW1xANsgQMyDHzY6jnioUXfUE09Crot5cXCwv5rrLH8r4wM54/Oupsp5IYd3zBfvHd1PvmvL9dv&#10;ZdEu1uLaSWNnKsxJzlWqzo/iq3aC4kBuNqH7rncQD1ziqcXEzfus9BvJY5oZriOJg3lEhFOSXHv7&#10;1Ygm+0WdvIhMQYrJgdQfSuZ0e/ijjNwjIqHLsDztx3P1rUt7uMWAlhlzHISw9Oa5k7T1NviWhpad&#10;HJbXLrM4kHnmX7vIyOlYd14fsNM8R3OuC7DSXKqpik+7GQc4X3NWNP1WL7XfxSM0u0qCz9iQORUl&#10;/cB7GW5JDMTtV/f1xXfSfunK272MBbiWTWZ1mhZVbazleFz6H6Va1zULZ9RUrcQuCwYorEtnGB+H&#10;tXN6LOt1qCRjy5p/N2uYSQqnvuB749KxPEV2YNXuLmaMNaLMAoQgkn/ax/KpnTtsJOTZ1NncWgvI&#10;0jSM3JkIjm7qTSzvHcaTfabJdQIrTbgqckbGBUsPXIrn/AUy32p/aGYJCrt8zDhcdMVe1LwrrFhd&#10;C902dp4JXEkkgjxsQn5jg9SKVCD5rroErtb6lhfBem3sV1eQ310j30+xoBGqqB94HJ96o23gSxjs&#10;o/D+oPGqieS4jnkBwxPUZ7cfnXSKbwWzqZUi8wb4TK4YThVyFX+63Wkt9YsNX8MWt265YsyzQXP7&#10;whlONzHpj0Arv5pLUwU5N6mDafD3w7ouqIbTS4790Q7TOnnRtxncM9PTmpL7wj4IuPEi32u6T9ka&#10;9jWOJrWfYkEmOm0DGTWjpmsa7ZX32bSY4bqCVnUZkBJH8Kheo46CsPxuQPDdrJp8Ej3El200qKuS&#10;rIMnPp6Vspy76ke1m3uM174V+G2gWPSLUW8jwuqvOyyCZ88ZY8g1g+AvCktgbbRzfIklsWTUt2Bu&#10;RuQob0P9KsP4qvG8R2dtd6TIZXRM+RLnyy3fjgVvXVvcXF3d6hpzO1wB5UxlYeXIinrjuaJOdveI&#10;lUnPSSOXg0bUrj4s2qwW0w0+3i8uKSVPlTJ6qR1/zmtvWvhy998Ttct9RuHjsNSh823cKCGkABHX&#10;p07V18aR6XdWN5fTvLeXxWOLch2Ivt2BNaWp69t0u4ddPeWa2cxvEkDMhZT1Vh0+lRCo+hXO4y0R&#10;zXhDwha+Hftt5bXU1zHPFuvoGbBOOOnrWmdS0+806OLT7GW0gEbefJJH87qowNjdSK8x/wCFkatH&#10;4tlhu9Ok00arOoCSZUqB3UkcZNa0WtRW2q32l293KwO7yEEm8pnGSznqCar2bvdoTlNN33L3hjQP&#10;C9091fSR6rDdG6228t0uQSBkgqOD061Z8Uato0N+NN1LTbONr7a8FwsQLHA6n3HeqUmvWEkNpots&#10;moOnn73hX7xlA5Ck8471X1/XPDF1awL4nuIlNpOJVSHiUrghl39j6/lWvI+pHM7+8YXha81PV9UR&#10;4TGBJKYXnVVBlK/xZPXpj6Vr+IoV16OCa61cwvprstx5rfJjqM44HTpWt/wi+j6le6Ne+GorOx0z&#10;YyBm/eOZD0G0Hk96zoLSzi1DU7jVNNthZxy/LG3y4kXh32dwOuKxlvdAoLmumY3xGW98VWenaf4f&#10;tfIaW0aXcwEayIPT3JH1rxq88O61a6//AGHexPb3JdQwbJZd3sOvHpX0w1jrV9eQzeGZ7ODw9NaZ&#10;8x3WJXft8mdw9sUmrW0758Q314kWo2VusdupUCeBQf8AWgkY59xWkMQ4KxteKVmeNaz4KvvAZ03+&#10;1BDJqz5uks3/AHm6PsHUcjPoawbvUtC8VNrOqak0WgvEF+zWFpCBG4AwcZ5JPp2rvvEnhaLXDfz6&#10;P9vlnbAmu7i6DtcE9Tnqo9M15B430FdB1i406O8S5e32B5FUgbyMlRn0rpp1FU66mW+sWM8IPq0u&#10;o3tlou5BcWsizKWAbyupx/tfSp7C/gW+jlmt/OuY2Vd7MSQq8H6n3q54MtLW8N5rWn3lzp81gm2R&#10;UjJypXkhu2eldf4Zh8L+BtMt/FUviC11HUbyFsadAgmIRuzf3T6k1Tkrkvle5LrPjvzfD3l2IEdz&#10;YSLcW0xiAdcjBUH2rof2fdS1m9l1S0jRpbNZPtTybgGjkfk59c+navGH1t9UkEM9ssVt5pcELyMn&#10;O0sOtd78KNFgsdRuNdfxtb6ZNZ/vhDH87YPK7u3J7GsqsVyEtKKsekeLIU/4RK4s7RXhu5r5Xgye&#10;N6uCygnjGT1rS8UrBN4UeaTMUSXMb5I3vvHUD05rzrxHr97qFxYajNrM2o282+dWlj8qNZAeQD0b&#10;8K3dB1Ca5vYZP7bF79sw7QWqFGHHYnjHvXC6VtRJtNFfxH4y0y80FZbm3juNXmlWONJnMjBW4BK/&#10;wn0FUNQ8Tat4fvc31vFZ+fbrZx24bYJEIzubHQiuU8X6LqUPiS61bQNFumtrS4V1vYznzZAc5x65&#10;9K9L8ZaFb/EXwFF4jMvl+J7a3a4e3SPCTKo+Ykf3hjmt404KxoqSvaXUn0fVYrjxH4bmjktH3QNC&#10;58wqE28g+p9q6XwvbzW+q3Vtp+oQXtheyebctIgBEmehz37ccV59o3g77NoFlq0upCaW+SKS2Zvv&#10;xsW2su0dMdcH0rtrm6vNNilsJNPS2HlCOFliILkHmRWPf6VPKk9GEqbpq17nOaBLpOjeLbnw/qdt&#10;9tRDIxLR8I5bIK/yr1fTtT0281ZrUReZNbWu6MlOYvl4UevrWY2oWNpM2rx6Kl5eXFqBPMwDJGnH&#10;J9DnFcp4h+JdnaT2VxDplpGLh/8ASnQj78ZwMbeVBquVS2IqSj0RrePZdK07RrG6e+hS/injucFR&#10;wrHoP7mT1rzHxXN4d1XVru6kmfT87pisTb4mcDoqnGCT6Vm/E7WrI3kq6e8c73Cia5KoyhWJyE5/&#10;u1w+rpe/ZIriZZjDKNy78469RXXTo6Di5dyxr0dxaziH7ULpQgk35JByM4yecjuPWn6P4e1TxHBc&#10;vZQki1j8ydmbaqL6nNV/DWn32u30FtaynzN+QXfpj0zXpSaNrHhq1vdENjM8t5GWkc5H1OOtdDlZ&#10;aHRCnKWtjyCw068l1FYbeKSWRXwgVc7j7Yru/EPgn7LolleXCG3v5WZZLUphlAGc/Svd/hDp974b&#10;0Fta/su0iDMnlqY1E/uVH8QP6Gu717R9B8S2o1nX7Pc8TFVTjeQR3IwMisvbxvY6OanHRo+PPCWh&#10;adNDKLw3CTRgnCDLE9gB1qV7DWLjRVsDDGkNu+Yzj94QzdwPvH+VfU/h6LRdKSeGz8NwRG5J/eyx&#10;gSui9ie2aqavawyym90fRII54DuJEYYBf7o7Afype3gRz0m7WZ887o7OzitCCrxgsZHOyVGVc49O&#10;a9BdbODw7baj4hmiuNQurOOVI5oN/BPG/jrj866bxz4cstQFtu0iGGfUpYGeU8JaxqdzkjuW6VcH&#10;h+38RPMZNQ+13E7j7PbxKF3IgwD6gADGKznZ6jfJHVOx539usr3WHNvdWVnMYkkBd/KVATj7o64x&#10;yK6DxNrel6bo+m2l1LBfXVvKWs5IyPKnDA7tx7Ecn3q7D8M7U6fDcWelwvcXlwLdGkOQVHUgHuT6&#10;+lZV/wCH9PW6m0fUtBWG7WQmB2YnylXgnAOCKiy6A7b8xkeG/E1pa6WtnqcF0gZZGsZ4IwJNxfJz&#10;6rVrxFaya7ZyXNvqLQzCPaZPM+6cen8NYPi6I6XdwaWL5XSYERyxwljEhIydo5zXq2gfDyysdIGo&#10;a2YdXuYIyp8q42IwPIYr1JA6/Wp9klqS7fEzifCug389iAlnMkNqnnNPBPuebsXZiM47YBpdOs57&#10;6OK6vrF49IafF0UYJKqKT0x3PABr0jTNSu7Jrax8P6OGs5iqZAwiKeuSa2YLOY2ksNo8EK3LlmLx&#10;7l2jsPfNVeO7I5oroeHTat5Fx5dmrhYmeaBY9weAjpkjkYrvPC2oaLZ6LZLq015dXV84kjebcrkH&#10;na4PUZ6NnmtOTQ/D+l6415Jaia5ljUFg/LZ+8D9aXxRpOm6hDFdWOnzJIOLdRklcDofSpSWqQNQt&#10;oy19osbODb9jb7VdytDBdM/8A5C47DPFb2kTaxDodl9pEK3gn8t/MbA2HqWx1Huao3FlHp+lxyzR&#10;ttiC+ZOrYXLDO0Hs2a4/SPFWpQ+K5p5raNoSoVhK21yh/hx37cihRtqRJmrH4Knk8ZR6rfTBtOgl&#10;M/7s8zN2xn+EVq+MNdMeh3MckD3q790MTAAMfwFZ9z4mez1GytXuhNcviVI5WzwegPpTNF8TTatd&#10;XLXVmtyq9IY8YYZ5XPTFTKpd2JVTn9EcxoerWd5ex+dOkMNu4kYD5Qr9kI6bR3NdvqcdtbXcyXlk&#10;hnZVkEgmDIFIyNn4da5bxe+k2l/a3lr4d+3eduhWCODAYnoqn0B65qgNWhhvJm1aK5R4lDLbhRwv&#10;dcHt06USpu3uF25mnFaHV3+qLbabZodSuGAlJldiBvQ/dRfbmo7LS9GVrtF0OC8N/KzTyPH5hLYw&#10;BuIwCB2HeuVvr6/uL2zuV0yNYljMltJGwKnI6FexA71saXq1/wD8I9JNY+WkcjKI4PNJZCp+Y49C&#10;efelFTjuU3KKuctf2HgHw/Jq1hqGlxheDlUBZePuZ75PXtXi/wAPPCsfirxLeWUrGzBRpLZMcE7v&#10;uE9hjj64r6vla60/wXFqmo6Jp+rmaUnY0Aby2zyR+HamvJpNnLaxaH4V+z6lLAZWltohwPVh2x6V&#10;1wr2j5lwmr3lds8w8cfB7wXpPgqfWodSuUaKIuqPHzLLwBEAehzkk+lfNV2skjJH5kkix7tibiQm&#10;TztB6f1r7zk0/VEtbe715rS8tJzk2zR+YNx4LNjv+leQ+JPhJEvjW11O30kXWjRXSm4Fq+GWDOTu&#10;X1+natadW+k9xq9R2kzyr4feMdf8M6fZ29ndKtsJDJ5L/NuGeQc9Aa6XVvFOkXjTmPSDp00gJyZf&#10;OR9x56gbR9MivVf+FO+E9R1y6uYGvAdxaC1b90kSHkYyMkADH41j/Ejw74f/ALJh0nQ/D2y7lk2J&#10;NJucK+Pulu3/AOqlL2dyZ0YvZ6nlHgCaSTxINNg1dIzPMPIY7vkZDuUqc/L6Zr2G71I6Lq+m30i3&#10;mszrFJ9pN5IJluNykAg/mB7147oPhXWbXVodQ1HSW8i1lDTQSKUMqq3zKM8HI4r234natYDw6134&#10;M0W5hjs5YbhFSIyRrjgK/ooycL61FTSSsTKnyRV9zz0fEO4sddvEtftVpY+QEhS8bEtpJ3TcPvKe&#10;QD71zJ1t9bdkuL+1Z2V3aVlCC3UfwsByfb1zXLeL21STUv7S1iBoru5UsgKbMpn7358Vk2FwIGff&#10;G8jOMEAda0hT6mLg0z1Hw9rWnS6JdLeSm5toY0WEzsfkcn7oAPzg4x6iuZfxFaafNF5Tfakk/ezQ&#10;bPlhbPCqT1x71lwxqsMcqtCIy4DkrmRO+V961IbXQdV1mWxFxKrzHNrLOgRnPo/YfWm6SWrKV2z0&#10;uTVL7VNCi8Qafbo0ewbJYBiSGVOBlh7HGKn0e4j1uAvqheNorYFRC5UYyeWI6c9av/CvwZeWvg3U&#10;tQE1m9vIpjht1uf+WgPV17H+fWu007TJNT8H/wBjf2LbQXFqxWG5lAWMCQYf5h97nkZ6VwVKcb2Z&#10;t7NR9Tk9G8SQxWw0u3sQ/mhllhjw0qlf4lH90+tbfhs3jW893YsbyNECrDeFkGW78enan2nh/SPD&#10;lktvrsVx58eIo7yFlYOMcAY5BH5Vm6deRR64LW31CQq0yqksw/e4XtgcHisZRSIvGOzuzeGpfY9W&#10;ZI7e7jmeFZm8wHblBgqD0NQa/wCOdNux9ou7YfInyRRjMqMOgYdSDWpI19YgzXG1hG4mUyMHOCe6&#10;jkc4rg/iL4QX7ZH4njnvZXfd5+AVSP0JYdj0p04pvclrm30O00vxnoPiSxFjfQxF7fDeWrBsEDjI&#10;P8Nef+OdTtdO8VwT6PqMUzvIs0ULyCNY2A5weo/MelJ8PVtbLU3utQ0q3VGCqJEi8ze7nAX2GOpr&#10;yTxZo2pXPjvU4EtGiha8ZU8z5lRCePwrsp0XzaMTg7pJnusWh/8ACVafEPtdnfxG43TR/Z23Ko5Z&#10;fl4x1+fJpni/wnp0F0LrwLOdLt0VY7iQylwGB6DHP515t4Iu/FXhnVLmPwvqlxcy28ZO2DMsG0+q&#10;9BVey8V+ItOvr2a0JgmYl7iLb8j9zlT1HPSnV9p0KbqJWS0PWNMj8Ralo8rahqG3UIHXy7i44+1o&#10;TjKEencYrJs5J2v7vddO9zEpSSERGPdjtz1ArgND8WeJdU1KG2kuIrWNZQcpiJTk/dB7HHvXceKv&#10;Ct1NeTaqmpmYKoZ1acRjPGAG559OoNcTpu+oLp0J/iBpWtXkMN5o/nfYJkAltzJ+7J287U9eM5rY&#10;+GtjNP4UGuT3+nwQ2y7miyFmK9CpTuD61Jouo+LLBPs19LYz6dFEZUlEQLRcfxMOo+neuOs9F1qb&#10;xtHp2oNFLJsW9snjBETxnnOR1P1q1ZKw77qKO/0u/wBBtNZvbzTZjqDXES4R4wMnuuM84HetS21z&#10;RY9LW3llk052IdeOcD+6fQ15r4tsPEGlzX2q6Y8MlzdBodkSLIVU4+YA/d/3hVXQ/D2pPBHFrZnt&#10;XlG8Boyrsf8AayfukflUOD+K5Cpzl1PSPFfidtP1mz1H7TK2mSwiMJCN8ok/vfl6cCodN1k61pU1&#10;nYGZ5lh2zrdxMhfcTggH09RSTyaRNJYWNhZP+7iAmViJEB6FkYdqwYr2+0tLoQzS3VnEH24j/wBU&#10;Sc7d3cH9Kzeq8yeWKdnqzaSZtP0waXcEose5nZPmJYjox9ay/DFpa6brxv8AzobiGf8A1mzG+Iuu&#10;CM9SKPCGpWuoeHrzU9ea8tpzIIhaY8suCeHGe2OuKiN3oqzMdLa3hvbOUyMkcbEyR90443Drg4q/&#10;ZuKKk1F+Z1CadI1vA9nq0ktmhKtA65MbZ4yw6/jW9asLm0QTW0Q2MELrGD5h9STya4SDxFJJpt3c&#10;RLPbwLHuDsu057A//X6Ve0DXP7VMbWd1I7Oo3bo9nlsOpx3FZXd72J5m9Ehvinwuqym6aC5mt47k&#10;vBMuVdVI749OePeopdIgln02dmjuruM+ZE4+6yd1x3Ndg00mpaHLYarfSLHgjzIBsIb+8fWsnT9N&#10;8OaXZWscNzd3t2R5ay79wQk9VHbIrZzTVylO2jZi3GtaRbaoIXti11K21ovLHlkZ9PU1zl1eX+k6&#10;sLfR7eOC4knPllPlV8H/AFRPpznPtXe6k2gvZx6ff6HEtxLMN0s0ZDso7A1iaj4b0XR9ZgvtPhv7&#10;rTlDPBBcyeYLZ+pZO+PrRDkHGze5lQeKHL2dxa3ca3/mlZgFIDkcZGOCPrWz8QLOC9tLTVGnNna4&#10;Ualb2kBy4zww7d+TWsP+EajtYrjVrMQxXa+Yl4iGFh/dGByy578Yq7qfibTpENot35svlZjVUDh8&#10;dMg8c1DcU9CqrjFabnOeFtJhXR76502+f7PKxjt8Y3RDHp3rWtZdWv8AQGtLjVvP8iHy1I+86j+M&#10;n+H/ABrh4dYvLnUorC+uBYwxlpo4ivkqp6nnGCPatK01yO4eW8tkgeKWba4xyG7YA/nSnJkNOS1R&#10;rR+Ibe0tV0vULRElTA+0KQ8jcYBzT7270+8sUt7e5mvJMbmIXJiYH1/iz+lc/rF20d3Y3d7pVypk&#10;by2WOQb8eoU9fwqxcaratpsq6cWtnjk/1csYXOPoepqLtIhLl1Zt6/rF5rOnu9zZrY+UUjSaL7zj&#10;pvI7Vhmy8QWdm9lp0n9owy4kEpQF4znB2+g9qt6ZrUl1gGOaKVEKKUHyncOQfWlnu2t4vs93KdPj&#10;J2xSxnJ6dCO3NF+tipWWrRr+FdZlt4JNPvJHXy02uJ+7d/w9qNHs4XvZLlrp57MOcIWC5/3R7Vkw&#10;tbSWPnyyJd3oyCx+XI7A+/vVbT9RntEk8nT5WjDZO5shc9aIt3DeV0js9Uubg31rFpcFxcKVw24b&#10;lVvfPTis/XfCul6hfDUWsLPLJ5T7bfdIW75zwR7U7QfEnkhEmhgjViSA3zA1sz69cXFrDPpUKtFv&#10;wVZCQx9cdRWym0Clyu6WpwenaT4h8G6sbrw/HPcaZIha4gjUApg9UToD9Kt2fj+PV9QNpeabqTYD&#10;RCaYbDz1UqvIz61sweIdd/tp1uLAFeAvlKCyjPp6Vfv/AA3YXU815azjTrrG95GQMjN2yOK2jUTd&#10;5HSq/NFc+hz1/ouiSFNQTw7awy2kZ2rC7I7fQg5Jrm9M1q41PUbeJrdjCkm94rhN0ifrn2r0H7Kz&#10;2TSKtnNdBOWyfmPsR0qnZSanaRZhufs11ExZysaEkejcc1pzRtcuDXNdvQ5/Xp4V1MTQaDq5sBnd&#10;NA7Lz/sjmpNGvNHu1ZP7ev7cr91nkPmx+0igbgPfFbmpa3qfmpfXFtaXMCna8xPloR65Xoa53xlH&#10;K0sN5HpyQzOMwahazMwI/u5wM8VK95lc1lsVfFMX2HVY1W+1VbiXLJeJKPKPpk9QKv6vPt0C31mC&#10;3gtNZtGH2gGJcXMfAJ3D7ykdxSaVDPc2huIQLpQhDRyZ8046gg/0rF8S3lqNPt1/s+90s+aI0l+Z&#10;reXJ+6xxgfjTnG7sidVF9zZ0aX+0J7i7c/uCMoNx2rntTb27dJFWQAqnIAfAP41UtbXUdL08PIoC&#10;SELuifdERnsRUd3BNHdPK6mdC3yjdgD6V5VWg+Yt3SRb1CW61CWGOG3JAUfNGNy/8Cqprml2CWvk&#10;azpA8vHyzQEEtn+78uQa09AuFt23K5QO3zb+MH0zXXXmm6nc2wkl0m7nRRuQI4VvqpBrpw8bAlda&#10;Hm3/AAgOiyQWk1xZyeUD/o8+THOp9NwGG+hrOuPA91YatcX+ktq9usP72W0SVJAQerhMgkevFdVq&#10;cF5casgieeyiG0vbXfmbPfcByD71t6nYaeCl1JY3Ul+ibYbu2jZwo7jdnO32NdU6qWg1qryPPrXT&#10;dRt5De2E+j6naTZZCU8uWGTOGBYA/rSvqfjCSA3VkY5ZLTi6RwtwCg/hOccV0ulLFoMM0kUe6WbP&#10;mRLDhHPUEjt+FP1Ow1GbTRqGh+IFh8wgXumTwhgw9YmHQj3rVTTM2l0KGm6tHdeHpJdLKwWczlri&#10;12EGKTv97pn1HFYOpap4ibTop9d0yTUtMQ4jutOiWQRqD/FngEcV0elaPqemi6jui72Eqgq8kO4t&#10;n17Vymgafc6NqFxp1rcXaW0khMkOJFRge6EHHeojH3mVKLlJWL9vq2ieIEiglzP5aBone2CyNjnG&#10;9Mj86xvG2oaVq3lSy+bC0X7lTMhQj6e3vXVWWjaPputrMsk7XKnO0gZBPRmHBI9+aPE9taarezlo&#10;dPuR5W8Iz+U0h9MHqfTmnK3MtR2SsznNEXTf7Nk0TUrtWspVJjltpTmJvU9+e9Q6n4V0xLP7PpZW&#10;5G3/AJeraMsD67s5xWvaLNPpzSHw7IzQr5YMcHGPUY5LCr91YtJa2UjQ2F2gAyyLlgPRgQD19qvn&#10;ae4VFzLmPO4PDMep2jyp/ZMV3psmJvJXa4X1Ib74+lXp/hzaz6cNYNykttIm9mtgARjttPA5rr9Z&#10;F74cuBquh2OhG6mHzW15p6yQSj2bqprPt/EDNpj3l/pdjpd20gyljG0aKfXBJUj8KHWe62I05Wkt&#10;Tz218C6ZqAMcLXEF6oMhWWVPmj/vD1PtWVp/g7S7q7mgGsD5DhUK7ZgfdDwR7g13t2bO8YNdX5t4&#10;y2As6KyZPfcBkD6Vg31jD4dvydSWzv7S6+VJI337CemDww/GtIV+bZmapyVpSWh9OXEFo0oZJv3B&#10;6uw4J9KqXhto4dsUiiNG5ZOc+1ebS+L7m8kSzy0aE7VCrjBz1J+lWL/VJEie1jmDl1CmRM7fwJry&#10;/Z2Wxh7SbdjpLjUbBb8wqzfZwdryhec+g9am0mXzi9vb/uoc/NM45FYWmXH2aJW1AAWyLlYz99j6&#10;k+lS3niZbm2W2iSK3tU5yo2lj7nvWdl2G5zRuS2MIuS8Ctc7V+ViOCfpV6xhj+0rbyYEsi5aRUBK&#10;D29K5ix8TmwSXnCyAbQw6Y9aivtRupFW5TO6RASueV9M4oVKN7l+3qTVjburHT5dSlSzY3l3tzgj&#10;oPX0pI7G7WJijbX53FRkAfWsnTrx7K0cQhI5mOXaRfmP+yDWpH4qtbhJoIVjsvKjAd5c/N6hfUmq&#10;lBN6ijXmnqWLeyhbUIWF7K6RpuBhXALH+H5queKG0y1txGQ09wU+XJyUY9iRxWNa6+nnp9pi2RIc&#10;4IA//XWq11HqaTKsJgjK/JsGS5Pf2FChroXTxNpanPwRyLFBb/aZJLmZ8LGF+8frWnBDIssdrLby&#10;GYth1Xt6kntUUmjzW1v5ds0jah2ctgqfX2FTrdX1jGqRwRzXRXEjOfkjPv60pU23c0nVvqizrt7p&#10;WkWwt4ZS0hHKIOB7n1NFta6fCBJPNveRA3DA7c+1Yx0XWJLt7i6a34+clkyuT69him2emTRO8321&#10;/nbJdeWz+PAFP2aRnVqTsrM6149Dki+xeZI7ocnyASAfc1DZabYyXKs8DeZGeWkcY/DHFcs880hM&#10;cN4kcIfbNgeX/wB9N3P0qxf6tHZafNFPdZKbfs8cPCvjqS2MkVpy30MlOp3LPifRxaJ9ua6hd5GK&#10;xRLktn+leea5DcLLJ+6ZJWHBkXBr0rw/rc05We0gWWdl3bnTIQd8ZrlfizI0+pSXD3DFXQNLK64w&#10;MfcUDtTpxi2dFGq62jR5XcQ21sJJL25WOFfvvjJb2FYGuakNUuRa6Y6/Z4lAh2gjJ74zU3iHztYu&#10;hCGNpYIeZJFzn6DuaxL37DYq1vb+ZIzcPIflI+lejRo9WZ1XZ6Ge0yrPNbySSNgY3od2T6ZPQV0/&#10;hL/hGpdEls7qRLHUHcs0rKX3oBxjsK4544YmUrJvcnooyB+NW7UyfPJxEFHfqT6YrrsczTbvEjv5&#10;D5kghRtgYje3X6VRtcG4VWJAJ5I5wPWr14xYHKMpY8/U969Ji+FNvLpcVxpmsRXM/kLLMJF2OpYc&#10;KF5zUVJqPxF3TlYyvhloWq6hdrd2vnWml290jNdyQ/KzjoAe/vXeeNNLuoPHOnPa3SyXMswN1eta&#10;mUFcdOeCp6ACjwLPruj3y+EQnn6VaIBIzDcqyt157134tdQuIdsmpSXUqj/j0lXYEA7J/eNeXWre&#10;+OEWuZNai6rodpcWEirJBbST7fKujBgA45wB0+lc54e0K602/kjFxH5DoVSHztzuD/Ge2fauouYt&#10;Uu9DDNMZjBnZDGhJQ+h96XT7e6e9tFuba3snmTzGdlG8EDhR3UVzOb5TejKSj72omg2kNnPHayGV&#10;kmLKrSgjeetdfqFxtsLdreCEMMKOcgDucVn31kglgur24/fQ4H7zIGegxT7iGa3tGmkZJcsAABgK&#10;K4Ju7udUfed0RXEjfa4z0LHlR/Eant5FkmaDOxuBkdeaoTXlvMq3BKvsccjjBqzbR4vnulg86RmH&#10;yA4x/wDqrCcrOxZd0mylt45Y49y4kJDMep9a1klkEQ+7v35dgMbqfcabfeSt5C6yruztXgj2NJsa&#10;FHbCsR8xC8jNXyO1yb6l4ySeTG8e35h82cZH19Kr6bcLdTtvUEr97nkim3IcWJkUHDfM2OvHas+L&#10;zGhe4tgFCDnaMMVPWizE46HUzw7bdoTsWI/N8vJFZiWUK206ggFhuDMemO9UNFuLrAikkbdnIU/x&#10;Dtn0q7dTCDUIWO2YSHlSfmRsdMelU3dkpOxctrSNngkhYMFAO3H3iRVXxGW1DR1/cq0kbFJCThdo&#10;PH41a0iVY9TEfzbgfMwP4eelR3KQ2t9LJIuY5QQ0YPAOeD9aSGncoXOLrTYBOCXgUKowM9etY95Y&#10;afbufKtwGIDO3Usff1rbtVm893kCouCFHU1iaoZbhmS3K7+Rz1q1UY0nYsTD7PokskW+SS6Kv5jf&#10;fXH8I9qwVufOnurNYUt1aNRvPJDDnPNdPqMn2fR0QEb4ovmcddw9K5KNhdQ3t24CywShSM8BDxuP&#10;qeelRYI/CUri78y3msZP3+E82Z4j820e/b8apRXcDhbKwtJzsADStJnAxnAPrj86NEsI4RqlxfLN&#10;FYiGRpXVsNJg4QfjXnUuqXVvdxi3JjjQ7gjN1H/6q6KNG68zGpF2uj0yCVluktrdnLqQw3xEEL6s&#10;eh+grrtEVY9dihWQiMqS0qoSGBHH61z3hrVtKfw3Bqmr6gJL5wVSyQZds9mxyvHNVZtZvW1iFrO5&#10;iaCNd0UCDbj1U+tU8Olq1qKFTni7HfzWqteJLNc+TDD8pQjqM8ke/tVXU5bYyzpb3DEQglAy/KQR&#10;97noauSSQ3mxdpWSVFkTPOSR1FUY5TZmaC+ggeaQ7Yj94smOSR61Kirl3co3JdLuFv7KOwvlkZlP&#10;JZRlkPr/AI1ahsLLRWRhJPJG0hEUfy4Q9jvxkmodPukifydqrG20Lu+8D7e1bM3lyOsd0AzEjynO&#10;AM46UneOwQb+F7FSTXhaW5upPJhhDBJAhGdx6deefXpRc6lJKiNqC+U7HBUMCMdiCK5jxMlvePLa&#10;NY3VwoYCVYsKWHXGfT/Co9Paxa9TygsnlqIWSS6aRoAOhPpVwpKQpuUXc0/7XazvjCkLPG53bi2O&#10;fT61J4pjuLzTZpbfy1zhiCNxC45pJ7dryzk1C3ihjg80xqd2dzL1wataXYzPpZjuttpiQkbDuLJ3&#10;Lei1vOjGFmghUTdzzu11xrF/sey6AQh5WdsoVH8q3dU1OO6SG58hmQEZQDIXPrSav4PtZZhI+prJ&#10;G5KpHDne6Z43D0zVzTdB/s/fDf3BkdlCLvIHPbjtTq0oWTQ1OCk9Thtevb6+e7jWFI4k4WRoztJ+&#10;v9K5bSGWGeW1+0FnnGWfGNh9/Wu28SRXmkyXQkuHdJFOEBygUeoHY+vWucm0WG88M22p6XC0dwZd&#10;0qOTvUeuMcjFCpKasaPbQveB9aRftOmzXiyJFIGGRg7scjP93pXpOh3Ed1o13bQmNWhJkSNR0x1H&#10;1rwe303Un8bRwaTC9ykqAliPvLj5ia9H8PahJonieK0ugVU/LMcdGPH41wYvCuDTRdKTTsTWN7Jb&#10;3cnmDcJpFQ/NyOOMj1rfkuTcwxWRhLs8m8AnG1s8k1zuq6f9kstVuI0Mk0V2BtJz7gj8DW1ot0b1&#10;44yBGTHvMhPHT1rSjG8NBVlyzuVZFg0q7uJNO0y1nvY92RAZA6kjq2eCfcVhxpZwxxSXXh5kVi3n&#10;jzvllbr83cnPvXQ6rNeR3YVbFY4wqmR85EhJ79yKtz6ZA2qOL2eMxwgzLGr9QPQetU5W3IVrts5C&#10;MXyanEtlZF8XEbBLeL5Io8HO7HQdsmt678SQ2OmQwXcn2aN754gm4lmiKDewz154FaUkmniOGSym&#10;ltbi5QloIuHmUfxP2wPSotXh0yW802+uLq3hvkceTeF921R1XB4Oaui47oyrOMtDOtItNudV0yaG&#10;/aGe2jZbYsWnBHfr0JHHI4qXWLSDUNFurO1uo7e4kugc4CMVH3sIOAT0z+NbugaLDpVlqy+XBdX9&#10;zdNL9oi+WSJj0UL0AqDFzeRafqV8sovI5GhvC8Shm4+XgemKq92cyvDrcwNRs7fw8sUcm+0R5VlE&#10;/m7HWTGFyR1yevrXNePtXmtdDvbGTy8pGreZASI5WY/w92JHU16FqkkOoahaNeKrKI3xBdxcSr0D&#10;n0I/rXLyrPb6rNY6zHFNG6r9imaPfh8/Lt44AFXGavqaRjF+8cn4d1m60Xzbd9AW7mvbdJBEq7pU&#10;XszHP6elbXhvxFcXxvftVrJptnalUVWUlImbnc/c/T3re8azz2OpQTWmkxXNzHEzW0ioqk4HzFs4&#10;DCuG0CbTNe0+7WYXNzK9yZXsLiby7bzG48wkckjt2rrupq7MKsIrVHQa7fS6tpAtbjxCG1ezvY5I&#10;FLKkCDOR5Z7ZHrVbXPFmtWfiWwuNNu727Xbm8t4kUMuD8zgDg/U1ma5pUGqR2+pNqlnDfaKR5qQq&#10;hDhTnLA8YA6DvXK2d1rOo+JEudNu3voVnLk2qqjMr8YOO3sa0VNSVxezvbU63x79j8UXtj9vvruy&#10;vQryadujEiSHvCSuTkjkdq4fStWtdN1O6Okw3DSTWgeZC28Z9A+MqRxVvwxeWNvHqmkz7hdNfs9k&#10;4fMcM4BwIz1Bbken51g2el63os4uNQkRbTVLWZgI5VcybR7crg+vetYqy5Tdxco+h3uia9b65bIb&#10;q+i03VrRyRdzuNoUjkADqT09aTxt4N0vT/DMviK61zNrKomgS7UAzEH5gAOSAa828K6fNdTxS+V5&#10;dtFIPncZVnYcGty7j0nxZren6dqk2r2qorpI4O5SR0CgnC5wPyqZRknvoZR507dDqvhZcSPpk9yb&#10;ieDUV/eQwMfkUHoR6cAV6jqMf9pabbT3SWzb4/LmZV3b9y4P169fWvOPB3hO3tfCjSLqBimuJWjF&#10;yjFjHGDxkHjPHUV3GrpptnZ28r6izJa2Y2Or/unA+6cdyTXDLWXumbTi7op3+m38ev6XpPh1/sOj&#10;WapJNIynKMByOeeT2p+uy6hFZXt8LGLWYI32lJF3hmJwFPQ7R61FpWsWl5of23VZPKjDHyrszFCp&#10;PIDn0q/pPjbRfDOvs2oJEbS+JlwDlQegJHoDzmmoX1sCmr3aOS1Lw7rGm6fpzNGsMs13uu0hU+XC&#10;g5AJ7rnjmsvxB4G0HWrm91K5vZLRNuVZsESTOeSB1CjgV6B/a+mzHUNOvriVz9rWMTQSnGxwDg57&#10;cisW50XVj4iuEtpraxtrFmW1neDcbj5erHuo9/Si0oy0NE7O8Dwl/A2sLf3Ok6K5vpUbbOlsxJmG&#10;M8L3A7+lZ0vhvXvDmtwS6hp15YRFgshaAnKd+McjrXppXWtdv7rU/DbWMLaHlri7SRkeYj+NQR0H&#10;61pjUPitrSWcM9wNQFxay3FrPeqAZYVXLHPoB/Tiu6nOTWqKSk3rE4nUPD2lJo8z6bBIwnnGy5mJ&#10;TaCQPungGt/4e+DLS18S+JtH1SZ001dO8yW6EYdGYDIBx0HTmuwXTfEHiLwkllrNuI7+3jWdbQAI&#10;LlOgyB2qLwTpPiK28C6zY2cn9nQ3sqxXE0lo0jIiHlUUffFYSm3oyUm0eQajqco8M2/h+9837HY3&#10;UlzbxRpg72+6GJ52+oruPh/4h8I6bY6ZcXdu9vdyK0dwFfeoJ4z7L/Kuf8YL4k1bxM1hf20l5dWk&#10;AAV7dYWdQcBnAx+dXNK8GRwTGG6s57y9mjEsFmvCx56uzHqB6d6qrTjOKTdilRlfTQ6PVdc0WG/s&#10;7fwnHessV8YPImlJNwMcMvbbnP4VseJINNtNZfS9ShltolIuIxHKVj2sMcOOTz2NP8K+C59H0f7Z&#10;e2DXmpzys0AlXJh29AM9BXeXPhY3Glw6j9t0+3u5oSs5uIhI4bqoUHgexrmjGLfLc0cEpe8zgNH0&#10;O4srCUaU1xqFm867y7bhE/YkjnH0rP8AiFq0mnTxW0bARqBjY7MSw643fdHtXp9uRo9kmlQadFCz&#10;M1w9wr4WZsYOfQ+1ee/FTTJl1/T7Z7U2/mRRzh2THms/AH+6Dj+dbU4RciORzexzEXjKJba+gkll&#10;kW8tSpiycptP8WOn0FcHbLcXl+QrARklgD2HaverDwf4dju00m4srcX0kBM8kch2rIeOD29a5ePw&#10;Xb6Z42jtbixuTpz3JR3XjcqLnr7n0rZSgr2NI0I2PMZ7iOSQLcNkpl8459/rVK+1X7XaGzaeVYE+&#10;VFzwo617B4m+D8WoW0mqeHZltYk4WG4myZST/DnoBXkf/CMag+uRaa1rKlzLcLBt2nBdmwK7ItNE&#10;fV3J+6zd+CuoSaL4me+j0r+0wsZUIV3eXk/f+tfQjeKrVNLL6v8AZbzUirbIiG3xIexI4NeT6Zp9&#10;54Nj13w99r0tp9Ouwk52/PMCBkRvjJA6Gp774pW0M4WDRYoYotsY3qJSyAc5buc9OOK5K0W5XiY1&#10;E4ytY77S/Gfhe3sx5gnfUOixyHYsf+yD6V0i+OofEXh2aPTIhDJD9+b7yA4xkepzXzrqOoL4jF9q&#10;xtxGCcKgAJXOetanhPxIbHww+kadHL9vD7mCDdiIfxnPAOf5Vj7J9CHFvU9fjn1a60a0udQkZ3Mu&#10;1nXg49/XNbd9eLb6fHcXLS28AISWNRyw/Dt3NeP+H/FmpQag0N7I1zbzL5nms26Rnx0AHBz6Vsxe&#10;K57BkgubOW4iUZljmkwwOcZ+vtWEoSi9johCUuh7BNd/a43sMW9s9zaLJbTNEWOzP3Av93H8XrXL&#10;PYwaAyz2d3IdRW4Z4sAbZEOORxleeMVc0vXLMC1v7nTzZy2202rbT5rgdAzentWlZXw18XV42mQ2&#10;24vIrgDdEOQdv1PUdq1jUa0kTotGc1qmo69o9tLqlxuE6XaiSItvi+b7pz/fPp7VDZ+HZfF2oyX1&#10;vGZTbOGIkkZEYAZYAd+TzW14f8S2OoedZT2drG9km6GFzuabHBIJ43d8VuWV5e32lzBT9gs/MZEi&#10;EeJMnG9gR04xWkasb+Y1KMdlqYNh4VlZr26udHgjvLMlXmUD5AR0X+8P1FS6TazahbMsmpML+PcG&#10;tzb/ADNEB39fQGqnhu5vbbUzp9xqE6xuWZ5XVjlc8EH7ufY1uXtvd3msw6uhuLSH5bd5ki2yOo/i&#10;VT19c0pO+4OTe5RvNb1HSLYQy2wVnTCW8cixQgD7uXI5+nXPeuanutQurqVrzUEtN8Pn28EeZWz3&#10;5XgE138OoWdms0N5EL+33NG7TwjDDr+Bz1qvFcWN1Av9k2FrERJsVQ4VGXr2Hc1HNHYm8HvuZXgb&#10;xDo/2q7t3Y3k5t9sEiRFnBP8DDvj1ro9PtIZNYdGlQE5kuPMk2lyByRjgDp71z0lto0d20Vvpv2W&#10;cp++uN5PlMW5O70NQWlt9iuI/tFzcXMlwJtyrlsLjAHryOaObsJLsyvq81xY6fl57W+thBJKkYkb&#10;aADkN/tEdBXCXcmueM7uC60RYNPvFxE0JONwI4LbuADzn3rs4Ne8NLMsdnerHNbxi0t7URF3UkEE&#10;nPGOfzrVmjs78udJ1HT9PW3dI5/MQMzkD5sEdq3pyRaSW6PnbU9cudD1u5tLq5iurkSGKSYgtgd9&#10;p9un4VveDvFVzbTnTdEjaRJhs83aWHqWB7CpfiX4Fk1bxE8+gTC6WdjI7OQOehxjqO/FXfBfgfWP&#10;DiXbXksXni2LWgik3DcT82f7oxnNaVKMLXNfYK3N0O98J3UMHhYma7mvtRe4ZLJU4KD+JcN0NbGi&#10;ahpV7ZpLJoouJY2MTm5Xkdsk1wN5rtpbPcaHotyCZNryXLxgO8vU49h7das6L4wstDSZtY3zzZZF&#10;K8ohPRgmeT79K5pxlG1jn59fI9GbTdV1Xy9Cmex03TbaLMcagFpCT1LDnNZMHhafSFkjg1aeWCOT&#10;5iFUR7s8DPXjmvNY/iZYz65eCS1u4ozExiLMVYkA7SSM4we1avg7xhJqOkxXF5NKYnlKJCoIjkI+&#10;8S3ZvbvTnOfYUak3olod3Z3l5a+JbLSY7ieXTI0KyXAG1DnJ/LPNbNvLNp8lzegF4Wt8ZeNlGA2S&#10;cj2/OmT67ai6/s2w0xZoFt0ebcMbCRwlU11MSQXH27UPNtkjJW3RThj6ewFRzRQc6WyLU+pvqEX2&#10;iO/eFJlAWIRHbKo7DHIAq/olzDBK9zBcxxwzDBVAR+9zyBnkrjtXN6LDDqaxWun3Hlgh3uPMypGf&#10;uhPXFRX0l5YwtIYWE9iDNDh9q5PG7Dck+tS29xXtsdpqMsbsZXUfa3jaPKsV2x/wkL6+lMu7bTtP&#10;0+4tdUUul+6vbRNxIZFHAY9B9e1c7LqdvPcwa66yG6gwilFyI8jGT6knoK0hcBhHNdTRSSXMwZZb&#10;l9qpNggsAegxkYHFaqY1UaW5Bbw3T6de295pIlliZZoZCVZ9mPnKseDWcvhbRrjS309tYNrDNCS0&#10;Y3LuJO7BHdgfwq5rE2qaPFZWMsMN8dxYSW7hhEv8P/6607mzXVtLeyk1C3jnhBkYgHzDkdAevFTG&#10;etivas8+uvhhD4uur/8A4SK+tYvNaP8As67glB8lVHzK4/iDdfauAHwA1xru7tY76xwJN1pKWwty&#10;mfm2nsw9DX0B4a8NXlrZefdWmkyRmYFY4o/LcJjk4PUmqmva1fW17ZafZ6XMq3l35LQbFLxns4J+&#10;6OxauyFdx0N/btaWTPGrb4E3MmnvH9sRbyMyStCpBRlXphvU9KqeMPg9Imr6XdeGbG6n85g0tkwJ&#10;KYAyNx45Oa9O02XxLpus39qLCK1he5Pl2kq5eIAYMisDzk9R0qn4i8TX9rrkVgt1DBJFECkbu2C2&#10;cHnsT1rKeLknYl1ppr3SK3W3h0po59Fn0eSAicSs/wAxdePLHQHOPeqFv8Rb/U452061t4LRZ1Yw&#10;b8ln6FvQV2VlcWPiNP7B1PUR9iRTLLsjG4Njk7jz+NecfETwhcWEX9peGYopbBFbd5bAPKPYfxHv&#10;WHu1NepLtUvc6/WtPbVNJtLqwmSG8s5d0wIyjKc9c9Dniub1y3/tKCGaxW0iltjum7HYPvAeuelc&#10;74M1mfUSum2ouzIki+eksuC3pn171DrkmpX0upaLZzQ2MhhbzC4Kvsz0BHvWK5r2ZFpI9Jh1O1Wy&#10;vGt7vH2nydloiFyydGI7gDqSasalqUtx/wASmO6tILcRn5ZxmIqfUdyeK858D69bQXJ02+uLhb9m&#10;8h5IupjAwV47Z5/nXUXXhvRbDVLXULy7uzAHX5ZJMLt7Ajpk0N8stSpRT3ZnNE2gyrqOs69FYvJl&#10;ZVjbeoRV+UIoFYMnjPQHubu6vNIjvBcwKFQviNsZ+Z17n6V3GvaLoviTRr/SrO4h06EXJnt23FnU&#10;YwQfXPPHTmvI4PhlPudP7asvtPmGOOBpAN49VA9B1r0cPUUo3uRbmfxWM7wv4v1Dw3c3l5os6afJ&#10;NLkhVydg7emO+Pauz8B+JPCWvzT3OsaxaLqRnMk0dxbNuduxTA2ke3BrzfxNo6aJ4mudHa8gleJQ&#10;TJG25QcVN8LPBOqahqpuJb+TSYLiCR7e6K/u52VhujB7E/0qqtPmTdzSnCTejNTxtoraf4kuZLGz&#10;naxvJFMZXIjT6fjW34C0zWdcv5dLvkuE0y32+dGkmH/2SCeOD7cV0kVrqM2l3FjqkdxqwjdlVY28&#10;tpNoyDvxj8q19Ff7Dt1C9tUtYhGI/Ot5C5Vz/e749eK4JVWo6otU7bq7OY0Gx8T2Us7rYzzWVpM0&#10;V3G7lmCE8ZXO7bjqcYrqNdsodSnsFSN7KZMHylZiHUdEBHKg1n+OUtbPVbPX7e8uZNQhgBeXf8+0&#10;nAGRyVwehoh1PTdd0iCdrq4jvLbAYJNhyR3BPBrnm22pLYiLTWxQ8U65Jpet2N5pU15FqEDyIg4Y&#10;DI+aMjHzL6Z5rR0jxBJLopm1bbaG6kIWSdiCCOy54A/SptQnjtzp9xfi0mvzI0keIm8wH++QOGOe&#10;wqe/KeKzaw6h5FteWsjQ3dvfL5cOcZ6HoeQa3snFEWjszI063k02/X7JAy2srebIEcs+49QCOq96&#10;u6XoJvru6t7XUJhJcy7UiMmUJPoCRW4B4b8MRW1nLqSve7Myv1UD/Z7dOK2NT8RLd2K6xplpHcy2&#10;23c7FdwQfxD6ClzJaWK54LbU46bwfcR6fe6bY6/cXCOwkEMjErGwPPB+7z0qKG2sLCB76GSK31Gd&#10;g0oUALIy98etdBrnia1lvbGC0hlWaSPzY2ddiDJ+8319+Oaow+ItFuGuI7q0t/tyPiMrCGR89Rkf&#10;0qeaTBzb6EEWmarfaIbawiMYvWYyHYWEeRx05wT6D1o8MaVJpmlTT6nYypdAbZZCR+7UcY5O45+n&#10;pWa/jW58ORGOzBa7jfccuQUGeAAPvV0zXGleKtOsr3xJcmymlbdHkfOAPf09RVpNKzQO9tEF1eQw&#10;6CtsdRtngSMdGwzAnkEnvVvQrXTHs0k0iUOHdTlgwKAnkN6Y9qpQeHbM2t7bw6kjxnc1rIUAZmJ4&#10;HPUe1Qac2u6RczW2mvF57S7ncRhIxkAEY61l7NISWomvwzx+L0lvJz9jhYLFuctEzY+8p647Zq7q&#10;Bu4NDddNmT7SD82eVy3bd2FZV9fTKspkHmbZ/wB7E3QHPPHp71J4j1q0uJPsdgBFA2JPKb92H44x&#10;jnHWpu30BXslYpXGp6lcaLa/8JDdWEE8cpEUaW525U/dzyCCO9JHcN4itRJptrZ2/wBmP7yOOYLl&#10;e5TccnB5xWD4jc/2bB5MReVHLm2lkO3Geobt7Cmw6ZpnijwvFqVvdS21/ZysrQwdVUd/fNEY9WOa&#10;vc3Clu8TQ38cFwFXIdZ/3gz94EHg+xHBqFdRi0uS+nsTHdW8qIQBGEaNhkFcDg+uayNKiksbaK3v&#10;4bC5TcXjuPMPmgHqjJ1X+Wai8ReVHqsFvpCcSqpmicFMH0z0rbk6FRbatc7vTc67YtHp8csF0Uw6&#10;htyu2OMA5x+FcwdNbWdJvdN8TXcdtqdq4jRoELMx6hCR1PvWt4G1TTbDUHs9ajubO7mRljkj4GCO&#10;MY4B/wAKy5vEVvpmq3EUYJsxLtu7iVRuA9cHOSeufWlGNnoTUcYu250/gV57bQY4LywNgtuyv5zg&#10;EOemBnrUvxD0nS9VsZLydXKJtKMjFMHvnFZmkeJ49XtpbWxvI7xIQrPIVwJAT/cPUjvj610Fk63F&#10;tc6fcWpWK4O3KJ+7dB0b2NZttT1HL3uhzmjsujzWtrNpsrrKVbzWJY7ccDH0rrZLHTYltptKsVmi&#10;umKzgNvAHc4zx9awBdxJfLpMiyy2Q+QSMQHx/dU/yrrfB+ladJpkv9latIs8c4G2Q4O1jjDMO+at&#10;IWrOcvNIlZo7dVTyEuC5k27CsZH3R61uwXdjoawO1xOssmYxC+AgB4z7n3FX7xbrTYrq2v7WSSSJ&#10;fM/dLvXr/OssXHh++sBHJG8twp8yAyKQUY9QvtTT6EuV1YfKdbk1K2Mc0IsVziZFymfRj159TU+r&#10;6DPqAiLaq9vvyz8ZVh7fjVqHU7OK3C6YjC5MW2QA5Cv/AHSKQaZrTtDqV/qto0JTyzG4Ctx/CUH3&#10;W98807K2hOi0SJ9Kgh0jTxNsP7v5ZSXDBh2OO34U9XMsQmumEQZcxvsxlOwI71k6zbtYW5aOBmfg&#10;/vsjOTwR7e9VrpfELqkcdvIWx8u7lcdwD3qU3shc0m9CveeF4dUukd7W9t0RiZYrCT9zIOx+boax&#10;/EH/AAkkyf2XHbzxaOGKRW/mAMSOhz2P0ro7C91fSQsbhYFYZaSNRMM/j92rlvcrcxzrHIqq/wDr&#10;1lwUYnv6j8KuM11N/ayVovY57w7pE+paNbuLS6h1G3m5ilkZHf3WTofx9a7DXNO0y10m5kF81qzK&#10;PtEV4+7cB1HPH6VQTzrOB5IJoIoS3+rizkn8etZ+sa1q1lfG3vPC/wDaekMik3G9pJjn1XByPar5&#10;mdbnzK0DP8MXVgunXsngbWY75rY+ZLBOm9T67R2H51Y85dcRbrULFrC4xjdHbhoCV/vYIINcXqeu&#10;eA9F1x77QbnVNFuJAC0DWLCIt3XnBANasfg2Tx7bvqOmfEQRx5/e6cSyGP8ADIJ/Kly31uXFSNPx&#10;Jpuh6nb/ANmzQXMqzqN5sSCmRzyGqPw7Z6vpBtovDeozSWkc3lzabcu24D1Rj0+lYmnWMvg+4khb&#10;UrfUEj4guFR42HqpU9TTNa8Sgb7z7PIyn5XlRSAPqR0qracqRm6jg9NT1ObUzciWC4ld0YFWUlW2&#10;n0yOahTT2OnMtnOZ2Ufu1Mg2g+hI6V4lpniJ78xSHT2hs3cqk4nwSQe6jmt3Tta1G307VLrSbhLO&#10;7hkX75+V8ngkd/euapQG5OS95HV3l7dWlrKuq6HLeIhxvGDjv25rn9G1y31zVEgtnuFhL7Psu/5B&#10;689VrQsPiBHqek+Xqn2ODWosb1iVgH9x/hWdbaMq6i3iG1tJpDI+6eOI8rz94D0qaNPlEqVpJxeh&#10;1egi8he5t0WWOEFkVJ5fMA9OeorDttXvtHnFtqmhve2LyFfOg2GWJuzAZ5H5Vr6PKNX1O7nsL2Z1&#10;tlAYMBvB9CP8a4v+yrHUtenTX0uZImyVuYyYJIpM9ABwR9a0pX52maTTurHUX3jzUrHVYUv9Bg1D&#10;SpE2Cd4hG6nsM9Acdq0tXsvCGvWi3lvIbe7ZdyLt5U/0rlNV8OFWi1Hw/wCKZo4lQJLYT5ljlA9S&#10;a5HUI/EFoPtHhe8017SV9zWJBMkT5+ZeeVGeldEY3ejMXe1onWatbNZ2bXljLJp8iH/SFRSEmP8A&#10;fVlP8xTL19W1Cwjm03VrZ5ZIvkDgMjnHUuOVNJ4OvvEWpaxFY6zpFjpcTRkpdvc5iJ7hjnA+hrop&#10;/B1vaub/AEK70jVAf+PhLKUxSIT1yudrL7inO17Mr2bUfePOzoniKNBNq8qyWso+R0uBKobuMDoa&#10;0NI8P6PdWC3M91C8u8ARyEpz/dO6trStBW4vJba2sjbmJsvEWHyN6qwPIq34v0EnSU+1Wzo8fzJK&#10;E4Y+hYdPalJq1hXcYcyOUW6mtpJrfRrY+dGCXtp4I2Ugf3N3yt+daNvf6pq2kKNS8KuSvySH7OoV&#10;l6ZKrkVzFnqkDXEtpqAv4njO63jd8nd0O0jjmuy8I3mnzSQW8010XuRtkiRiiRn/AGvf3rLSLLhJ&#10;uKUhbTwJfTM2rC4+ViTGVICY71T1nThp9m8jXxuJSclUXC/X8K6C2nS0sZI7WZpYgceWDgA/T9az&#10;30q41OFpd6xwg8lyNhweRt6mj2vRnEpX+I523na6dCx3xs2JXx94e3vWhPYRtdxSxkxpGAFDtkj8&#10;eldFa2kT6gElaCK2kBRFRAAp7EDtXN65bNJE8Nm7eRHnzHLAZwegqJWeqNkkzb0i38Mm48q4/epG&#10;MuRKWLE9/YfSti6aJXVbGxjhiYjDKnIX1J9a890S4XTrhY2D+RJw5iUkn2Oetdre6lJcJEHIjSOI&#10;KEHHyj+tTdxOXXmtJlm90ZZ28zeu5j0A4C+lYPiDSYrN3a0uJDOCrDCggH0xWvomtTajZzxeSII4&#10;TgzP8oCj69TVfUru1vLWZbfdsQDdKRjp70KWtjeD0sRadp8lzPDfa04ulU/LGYvL3e+K6lrqC3CL&#10;Z2mJZiFGckqOxFcl4Z1mHUFe1u/PkS2HMgw24dlA/rWlcXl3c6g0iwOsmNsY7onTn0FaS3OdRbu3&#10;0Nq3VrSS4aK7jmvJBgEL90dW+as6SS7VNtmvmuTlieVFMvIv7HhiM9wnmzdY1GBk9yafJ4ii0XSA&#10;8awb2/5aDkP9Pp60rNlQi+oW+rbYZLHUJ3TOW4OWyaLOeyARRI7IW+d8Z4qDRrHS9QkF9dXUjbl3&#10;ZxgsT2HbFaEFnZTDCBo41bh+7+wFZtJhFR6PQhvJdM84rbQsUBGWkOST9O1cx4zt5NQVIoWkRQAS&#10;V4z7Cui1OFY5Ps9qjuQcqSmM1Untb+J1WKAvLIMFcZwKcWzRXix/hbT3tZbO4nlaCCGPbiMEtIcc&#10;59TWv4q0XQdWmh8k/Z4VGJVHzsrnuVNRxWjWVoskjF5MYIbovsKfa30clwokKySEBAix9D68e1VF&#10;uLuZxk6b5ked+MvhfdxuWtb5pxNxHK3ARf6N7CvM/Gvw41zSovNuo8KCAgHRvck/zr6Umvp5GKiO&#10;OXyQdjAcrn26Vn/8IhaeKLA/2lcTvc5IWR5P3UY7Db1/E13U8Y09TojUUnaaPkrRNPt3160tdSeV&#10;LRp1SZojhgD6E969o8V+H9KtbGNvBuj2+xEAme6XzCPfcfWsjxN4Bt7bxOuj2EktxNy+QOF28liT&#10;Xpnh+S106wtNQ1d7W9nO1LeDd5VtFKOhYnritcRV5GpJmXs5U63keU/D7wba6t4mltPFFvPFLImb&#10;OKA7F3+4/pXrQ8Pw6HqUNlDDcsyxhpAWBEbKOA3r9K4jxVpXiOy1x7u4nit7q4YzW0kcodWHUlcd&#10;q9D8C6o2v+HrMXLRwy2pYNJ5YV2OcHd/e9q4cVWb1uTNclTumVrrwzLDYC+0e9uWaecPcSSkJGD6&#10;EfWkTWbmy8S28WrQW7STp9nimaQkqxHLc9BXavtXTJNP1NjaQEk2TlCAePvH1PvWLrelW99p0D3s&#10;y3Etuw8sovU+pNccpJxszeKUt9zCnuNStdVTT3vp3gDbkdTwo9Cf89K6ZhpK3IgjdnZcMZG+Zs1m&#10;2ltuu0dVlyMdCPLcf7Xf6Ut0sttNBNHCrOZCxY9Cp6D3rmlJ2sXGC5uZG/LFDeWtyirIChDbnXCg&#10;Hofzqrd3luuk3FrHcRyzxxfvB97Ye340um6zZ3tvcWlxCv2pumxTyBx16DmnWGg6cthPBpqOJ5xv&#10;kLuC5bPJ+lQoK2prCpdnL2NzBFp0d5K2XlUxxox43dyR7Vb0fUJpQhjUl2JV0JztAGc1m63YvdbF&#10;gWOG3t2ZAWbkkdDjqSag0exFvqlwlrKS3kK0nzdW+tTUgi6iutD06y1yBoY4bkgfKMDO3f7V0Gmf&#10;ZXUPGjLC/VCMMh9RXh2uzyNbblUNlCC2TwQeorpfA/j2zjtYLfUL1RKvCs57/Wpi2jnqXp2PVNQs&#10;RJZOYVLYxuXGNw9R/hXEz217bjbHIzsXJyDgbc5APpXWaTetqKmRZFLdeDxj2qPVbQTWxWzKNM5J&#10;IzgHsee1dCakawmpI5ue4Vbnzt7/AGkL+8UjHyjuKh1C+vI9TinWBpFReSB1Hr+VWdUspDNG8O1J&#10;0hMbtn7zdif8KhtYpr6K0kl+R1fy5FU5G7tn2NRJJMu1tzX0+a0+12V0yscMdjFzlweufcU7xHco&#10;0D3ZYopkyrfXt+dYCSSWOvwvC37m4n+zyIRkg4PzexFdXLp5uNIuNPkTfJtLxuTgFR3xUW1FGNpW&#10;ZmW0yvZ29xLKS5GD/eyetMeNGAG1A7NjBPNZFpaynTmRZiJBIYwWPT3H+NX7mG3h1K0jmybhgAxL&#10;9ABTUNbE6xNY6U6/aJJ5l2LFuVWHA49K5vU7GPTfDGpXh/dfaYwMqMkMOSR6cY5rorzy1vp5bqaT&#10;YIUARe+KoeM1P/CKSTRDqnmDJz8o/wDrVpFWepcHfQ567NpJ8PLa5ki3w3IGYpH5IHOSfrXF6XpX&#10;hjU7r98t0k7jMaYV2T/gXRR6CurvYGm8DWVmjEna7kKuTtPIHsSSBXn8UU0C3Uc1nAsdoP3zSsww&#10;x6KB3raju7GdRSUNGdHp7eGdOvlh055bi5R9zkjC471r+KYbfy4ruMQlYxu/dEYK+mR+deYajNZm&#10;80++WOQxT4hnmaT5FYH+EL0HqDzXapcrp1ukPkRzWc4xHg8KTwDk9vWtZtpoyppqRuz+ILnVPD9k&#10;beVfNtLkJJJFggL1View65rsFEOr6SryExTP0kjbDDn1rzXTYL19Vns4QltA9uE3qAFyOR/+uur8&#10;GT3kFjL5lvIRCdjkodoPb8K5qjd9DZQ5dUdBclmtk+zRo0oHlhimSp9fofWqx+1Xt5DZ3lwLa0b/&#10;AJaMhO84wQPQiszVPEWkRhWe5WCUkjyxncR3OegHsaytR8TSahoaXFvNEIEf90w6E+pPU1cdtTCd&#10;aKdkdjLFaWcwgC7pFXyxKc5dR0J/xrzjxz4m0Xw7rAuLG+tVvRgXEbqDGVI4JPQn0FUr/wAaWmo2&#10;emaimoiwurG5EUoaMmMqe75PSuE8S+GbbX9Wsby1mMf9pXD78plCUbqnrntXTTpq95aGXtudON7H&#10;aXHjC1s7r+0Zbya4F0VS3gMu0Qr3YAcD1zXceGL2HXfD8VxcRRzS6fdlblFmK74+oyR17V4BBb6b&#10;afEBrXxRNeW+n210C87rhmUdFK479PSvYvhrPDF4j1G1lWO3OsRCa2tWcYCj7ucdCR2qq9FRV0Yp&#10;OEveEhs5f+EluPEn9r3CWMefLSCUxsrD7pz3UHj3p+u6hcT29lf3F1c3q3c5jkWAEc9mZup/CrN7&#10;c6bZaJqUMdq8UgdowI/mYknodx+6D0NZ3gm81ZZLiLXJHM9oEMEalWBGP4T0JrHVq5vUkk9Ebmjq&#10;9veSWt9atHGEC2zyY2jvnnqfauq1EQ6locEcaI1/CMx8gEvj+Ijt7Vx+pCM6hazwzTT3ByoDAfeP&#10;Ye4oS4XTx5d5MlpO7bMgHIz1Hufes1Jp3QKUk9BPFekwpf6ZZ2dxb2iWab5LqNcfaSRmRU9Tu4+g&#10;q75Om6ta2WqWt0JJoz5bbkA3Hsfc0ySTSbiWx+2TXEVuJJI2knQjdkfdUenuKg8PQ6fJBHNY6bLd&#10;XNpcGKIopAZt3AAHGSOmea1dTm3HUcrqSepq67a2sGm6k96ZImdY2IXhgRwW/KsLwxc2ramscKlo&#10;2TdEF+YlAOn1zW/r1nqWsQz282nmOeT5VDTDcyjqmenBrlNMtb/QbV2m2BPNYAI3OR2J9K0pxSjo&#10;bOblFdzq7YJ9r8yVlUqR8jOM7vpTry3jW8YpkyE+uQQevNc9cN5JgaGbfOzAtvGCO9ap826Miqcn&#10;AG5TjPrXNXp2YQ1LGnx28+krdTWrG4tnaOSFQAxAbgZ9xzTdfmhlEMcFvbQxrDIZY5MKzseQAT6V&#10;p6FaxzR3dkd+9JtwZcAPxwT2rmr+4iYan/aFmZre0niU7E+cckEq3QfjWNNtNoJrS5taRfQapZSx&#10;2l1PbIIlBSVw8mMdGYDBGRSW8UeoWN1Z2ySi9EJczyN8u4cY2gZz71h2V7YNEJNFlCrFMBLBMNzk&#10;ntuHBPtWrCVk1CHUmVrCW8kCyGU4C4HRh2z/AFFaJ6nOpJGLasthEdsTpNZgxO91JgTA8sFz1xW4&#10;b2yuLe3UbIGuULKS+Q3OABn88VENPvtRz/aEn2gRXLiJQpAVT0Ck8Z71Y1A7rSzt7td/kb3t3jVC&#10;sZAxhgvf0odm7j80U/Fmi3Wu6bPp08ESRWiCSO4Zd7Q92Kj+LNfLN62pWfiiSDS5biSVZSsZIILD&#10;PXHZcV9a2Uc95o91b3l9M0kiGFJ0AGVYdcdiK8u8VfC2bSdat9Q8M6je6rq0UkfmwTbVkK/yKk4H&#10;Nd2Eqxs0zaMYzhy9TK03QZte8MXV8nlWOs7/ACJbAx4W5GMCTng1jfCrTvE3hLxBqMUtrJHaSQ7J&#10;jIoEau33eexNehz3k6X+kNqkSCd4JFmiwEEDZI4+h/Ks3Vo7ixZdS1Vpb6waUQQB5Nx2Y+++3sPz&#10;xXTfSzMrprlcTzTUL3RtUtb7T7e0Ol6tHP5i3DZd3KnJ2Afd5A613134Nm8TJ4d1zSbK0tPt+lmK&#10;4J+XfMFwwOP7xBrqtOWNEsL+8s9GmtJGeE3EdthpG/gAJ5Kkdz3rrbqP7d4U0mPSAsKi5kjWK2Xc&#10;qr6jHcVzVa65lYunNXPFdG0/WEmh0XWodIYPIFgtZ1KfZ9hyOV7cZx3rp9LtJfE/h7XrZ9O06CWz&#10;nKyXKR4Mb9iWHOGA4rpNU0C9/tW1muoG1GKzn8x5yyiRCB90/wB4N0rh4Nf1yz8ReIItJ8O39hLq&#10;BCvbxqWRl7BuMHPtzzW8Je01FOk1rFHqi232jwnZxjyo1islVsEEMSOox3rn/DNj4Pk8Pajol6Jn&#10;urZHxO9uVIB5I2n0J6+lbPhTVFuPDuZ9Bl0+eN/KktgpjG7HynntxXD/ABE1fXLfXf7RFiigp5JX&#10;7glJG0Hnv2rGPvSaRKjPl0Wpa17wrfX3w6XRPD0NjeXJXzC4kKssZIAds+nrUVh4GhvtctYblIAL&#10;aKPMLuZFmC/fG49QT2qLwprniPQvE/8AZviGxuLWyNoFn81ArqgBI3Y/h7g96saJNbahqVy2kasq&#10;WdoI2e5JKou8/NtDctjv9a05nHQylKp9pWMMTair3Wn2OmLb6l9reXy9uYfKBx8xb7oAHGa7a81m&#10;1sbi0WSzuDcXjrbtbwziRAwXofTPP4Vz/ivwxeTa3dXk6SwRzuFHlygrcScYK4OdpHOT34rGS3jv&#10;NVmOsQG0vILsAW5cjICkBuPUZz9a0dLntK5PJ1PQtHtdKlsrqOx0+4+1XcZi2REFU55UYGDiorWO&#10;W28FTW2nxyI3kSpCXxLLGufuKB3Zs5OOAKyLfxJa6StpYq1jYncIbeKCXMiZ6hif4ffrWjr/APbD&#10;eHxBY2DxRJPmV7dsMsZ6nPXHJ5rHmcHoh81la5yPhRfFtt4i/wCJzci38qz3Lh1DyqOigj8a39N8&#10;WWFprshtry7u7SaAPFCFy4kJw2cfhzV+ytbTULG4tY7228wRlLKXB2qccxqTyXNeWavaXena695f&#10;299p5tpBHbjb5YC98k4GfpSivaO7I9nzXex6Jaatpd3qjT61phjurhXiL7C08uD8pY+mK073xrp+&#10;k2U1vY2lvLeFNvIG2VccAH1HWslNU03+xFjt7K8mSGPyXuzIBIHb5vm9fpUvhfTm8VE3mtRF7yN8&#10;WlqYAshHQO23jjHQUpNbm1Km6m70H3WuX17b2n2iREj+ziRXKldrHjnvU9tqcxtNPhjlN/DNuLok&#10;fzGRc/dNej6Pp1nDY+a0dvbahA/lSQPjEgA+cDPT2PrXP6VpcF54pGn2zyaJYMzMiZDO5H3ev41x&#10;3VzsdCmiholnP/bVneTxySWzQHfG0wJiPXJH5VoXVvpupXNv9qggubtVZw1wSwWNff8A2fStrTYd&#10;O0m9urGC6S6e0TzA0qAGZs5IHtg/pXn+s69Na6rawrskhtlkulMDhWRiec56+4rZSS2epnKTWkTq&#10;NeutLvo82dvBZwINpWJRlj3YnrVPSZbG71RWuJ2uVii82Vim/ABwSPSvPbi61CGxvNQtf3f2xTIB&#10;5qlH3HgjBIHrV7w5JqV14dgvBfW9rYx5ijkb5mc9Wf3HsaIuTdzCXMt2dzdWFit+2qQW0MdvMWkh&#10;ifOYVz9459fStKw02xvfFVtqMtlbmWBxPEFQAJsGQfcmuHaa2t9DMVnqjNczOFw6kkjPBBP9K7Tw&#10;JHPfX1xCLxpYmhEMWWGQT947j1q5V3fQ1pwkveueJa1ouseLvGOoeZbC0jlvGSUoNsYcnr/ia3fH&#10;Hwf0nQvC1rDFevLrEkTebGx+4RzuAHY9s13/AIvbSxYTaTbwyLqPngG6ifaB8wyCvUn0PvXSeE7q&#10;90OS803UNFkuJp4x9nd5F34APDs3+e1bLESukjqjKCV0j51+F3gIPCzeIi9pbSqHimVwVGD91h71&#10;qeLPhRYNei6s9QJtdwE6xn5tpPACjrgV1un+JdB0fxZdWniJYJgQXhjCM0b9yB2B9a2bvU/CGqaQ&#10;9vbEWlzIrbggYbV7Dnqa1ddpnHOvGM7Iy/Dvg/wPbXljBp8sdpcywtJJPPMCEUcDAPGT6UatP4Ua&#10;7ty9vI1osbQysUxudTyVz1q3eaxovhrwlZnQdPguQSFlkuFzvbPOT/hXLXmsS6vcpHZ6HdC1jlEk&#10;Yhb5lfq+D9Kz5pSI56kno3Y6bRvEFxHJ9mtNPdoZyY0e5YH92BnIXt0NcnomuX0us3/2SV0iDkJ5&#10;a7eCepz+daWpNdXA8nTVmgRB5cVxcA4APLEkDr16elWmih0O2mnhxeNdw4adYjtdSMZGQMGlyc24&#10;lSlvYZ4g0y3srSZbXVtMkyUuJDECcseWPtzxipfCXiuf7RuvL02Fisjh2ijMpjXsCoOdp9as6Jod&#10;s3hOXUlXddX0ZH71QzCMdx6HsK2PD/hW1bShoqfZbeSTcyXLqRKm7ngg4bGKSprdhKCt725g6trU&#10;Wm+KItM0O9lvbG+QTTw7sRKxPITuOOxp+seKtYbX9O022jkjsPNWOGO4cuZGJ6qzdBUWm6Dqn9n3&#10;15pflR39tesi3rONhA5OIzzkjv0NYeuWHinWI1N5p73UXnmRJQAsZx2GOn9avlTF7Ny03Ol8UXd9&#10;cyNPaRS6mVcDy1Plx46Mnpk+tZvgbxRpsP8AaBmmSw1a0LeQknKqcEbQv8WOKlt11a906w0nTYbm&#10;2jCHeJVMY39d3sO1eL6/peuWfi1pp4lMsMzLzG2088j1I96mNNzGqM+XY9hstevH0C8W+mVLnyg0&#10;ErOcXLk4O0V2dlLqdhokN5JFcPkJGzLzCrns2OWrw27sJbrQ1uLnUEgiictDAznaB1O0eme1ekeC&#10;vHuq6xo6xS29pJ9mjCLInGeMKzD29fWo5eXUn4ehp+JNPsV1uwW3kgtwUY3EcSBVllzkYXqQP8aL&#10;G0t2/tbTdYuLfTdNu5POTdGXnnfsE2/w8YNTXbWc2mPHLC1zrMYHlyplwAe2B0rnfEPivTfCtshb&#10;7V/asjhPMjUrsQDO1g3T0z368VtF31KdVWOv1jUoNLtoL6z0kmGGFfs0uCgQnhjg9R6DrWBcwXeo&#10;JcPpS+fvTzP9TvlKZ52kHgetc34n8Qap4msZbq38WWMlsIiYoBkSDA5DA9T2PY1z918SNT0mGA2K&#10;WNoY7doVjEJRGQ8k4HIOe9UpSZg5yetju4tD0lNF0y1vMwXzu8nnKuzEn8KH/HpXlXjDw14qOpMH&#10;0+SSC6nC2zRDzGJx1wOea6nT/Fkz2dvc3bSyyTx48sHEkbYyOv8ACPUVoy+Ov7C0+aKwmivtQdI/&#10;sskib1hUnoe+7sKUas+bYuDa1krnmvgbwL4x8S3l3YWMItdik3MtwfKCqDjGW9+wr1jQ9BvvBuhz&#10;aDb2tlOlvOl1cTPdFhM4HzCPjGQOo61zeq+NvGVzoyzahBDHGkoWVmQDzAei7R24rFn8Sahripby&#10;6l9n8qYiCKFSoP8Au+pPbJ9a0nOU1aw51pW5YxseuW/iePVzFHAI7eQooQbf3svbcT/dFVIjeXSO&#10;qJChE4jMa8s2eua4qy1/TToLQtbzNqNrIJDcFAxb1+YHj0211Xh+9ur64S+0/wDdXLgbpJiFVAPv&#10;EDtx61501Z3JijeuLGxt783E3m2FxDHlzCSXx2AA4Fc14h17W21KZL4fbIbqB/KluW+5FjAx/nNa&#10;99f3Eg82a+WB2JV5AvzSAjrzXE315aW0FjBfaqsSwXG4JIpwxHrjkjnpWkJXC13qdB4f8N6jY6eJ&#10;LjVmu5HIHlxS5jAHI574rXuPtmoRz22oZIWIyROn3lCjBAHQ5zVSS2t/DmjWjQX8F0RN5wVW3R4b&#10;G0r7cnIPpW0tve2ohjhnF0LxcL8oOTnIXn7qn261Lb5jRrmZzVvr2n6Lok0MmtiJmQ+WChdpcHHl&#10;+wro/DUElp5JhvI3uTH/AKTIpLjLDKjPpjisvxRp+k77Rr3TkzZXSS3UURO2RV5ILfwjnr7VsyeN&#10;NLnvpv7JtYVs4B5BmZgu5ByvA69T+VXKUYwJlFJbajrjxNbX1xLDZ6jcTbWDSIxIYSeg9uOKu+H9&#10;QGqaxDLDbTsMMZtyEsxA+b3GPSsbVNPtU1eHW4Z7aztZLccKcO5znewbof6Vq+HvL07WYhp93PeX&#10;EscjKAAdykZLYHX+tZJrmumSoRS3MfxJ4qh02eWxfw3MG3eZDc8mdFJ67h1HGcGr2o6Xo/iK2stU&#10;FxGlz8q3Py4MqHtkdD/WtqxtdN1oXNzqF2BNcKGSaZNvl7MgqY/7xwMVxza1aeEJv7NaF5pQ5Z9x&#10;+VlJztUj2rSW90aQkorTciktbPw9rs1vqryJHHGWtC8ZR2XsDn71djp9qlzokitdEx3EOCsce503&#10;dh6A+tc/Dcpq19BrmltJf6fJz9kkAYqw/wB7ke2K27IeROdUsrqREuZAk0fCmJ14Gc/0our3NG/d&#10;8zhdO8C3XhvxFd3n2cX0W0iGISbpFY/xY9a434grqvl3dxY6K0E6yLb3d8srH7/KgL2PuD1r07Xp&#10;7jSxdz2L3ClxmTy23OeeSM9KzPCPiGx1X+0rXV7OGJo1iEEvmMdzKc7iPWrjNOXM0TKXM1zI82+F&#10;GkRSLfXGo3UjX6SFEDEhsjqxb/PNdl4h1PTLNorfV7iaNGcCWHDblcHIYsf5V1kuh6Bp2jahcJfx&#10;i9gxOsoG5ZN3OGH86y9Ov7PxRbGPWpYna6Yf6VKmEjcDble5woxU1WpO5tNRnpE8kk8fap4O8Var&#10;aW8MclrNKGWKVTwp5GM1Whj8S+IfFNzqmkWN3GLmLZKY42HlKT82COgI9K9k8U+DPDer68L0TQ6l&#10;D5ItmQQlS0Y4LZ65HGKzvAvgjW/D3im6Sx1LUVskVo4YjuEZIGRv9feuiE4QjpuRClTvzMxdK+Hm&#10;iMZ5bjQtXlDx8uG3vBt6lv7wPqPyrofhzNo88WmeZDHbWkNy6G3kXfE7/wB//ZB4JFdhHq9u2kXN&#10;hpbXMt9Nh3kQlcyKedue2MjHeuB+LNidJu4I8vAtyqzMiLt3c8g4471m5SmtxupzfCdl4nhgspDP&#10;5EAAzsiTPl5P8SjtT/CUmltpV3JHYPDeeebcyNOpSdWXnah5JAPJ7Vh+IdTmbTIbK9R7hEgETXa4&#10;2+WAMOfpU3hxdJis2a+1CC6gzvt5o2AKnHAXvz3zXPd2uEG1e4Ktpeag9vdWkH2G2JEPmNtXKnhT&#10;3YHFQ/2D4Yu7+4v7GVLZWuF8y3MeVRT1IB+8Kikslu9OllvphsuyjIzDG0KcqQ3X1FUNRkGlyTTq&#10;jsyz/NIhJwh7BehHoetRzWVrhK8XZMteNNGu7jRWNjHO00DrjyuBCgOMjuB0+leO6imv6fOEv1Z7&#10;ZbvzlnZ/MR2zwHPcdq9nuvFkskM8kUVxDbyxnzCY8yBcYPA7YFZOr6Xo2p+FYdU0oQKLaVdqz/IJ&#10;93qO2PauvDTurSRly2fvI5nVtE8SasU26XYRTXKLJAlnMFiVR1HzH7x9K9G03SbVre2W8ktpmn0/&#10;bJbxfI1vMBjkevrXHeI49R0kxW2qPB9lt0ExljO4NvOeo5LCq/hLx1paXssE8bwJM+wOWVF/M56+&#10;9OrzLoVGyVkjs4fD905mtfERRZYtsaOGI2IRnZn0I7D6Vg2FpqOi6/Dov9mbiqGeOSPDgxE/eB74&#10;HbqK7C91G28aeG5NPtr4xlmRBNJyE28Dlf51yviSHUNPTHmSzpZqYop1BBVlXkAjr7N3rP2jZLlq&#10;dbqA8P3E/wDpVtbRXVyoVlgxtYDkcfzNMtfmltLdNLtx5RLQ+YwABJ6g4O4dcg9vSvKIPGVhpvhy&#10;4s761P2ue4EiTMPn2jqSew7VueHvFVhDYm53XdyIMyOqOP3eeAgz2qW5p7C5pHXSa8154jWym0qK&#10;3tbW5wZIBtDLjG5c9vStSw08W/21pvNvrSUERwhQ0gPq2efyri7bxto+qalbiXQlilZArSsxVw3Y&#10;gdAK62Nb6a6ee1vI0XcPMi8wKxH94c0NMIwdtER3VxpUVtMkdlMboYZrcqrNtHQ/TNWbDTTrWlpN&#10;cWMVpqCEzQjyRkY+6Mf0qG60ex868mt5bp9QCbNyfxAjlT61Y0bTNZayg+1QzSSQ4WWRyY2QH3pW&#10;ZcYu25yWt6HcPbxwzsZ7QKRPBIdjiT1X0+lefeKBqGjaiPLtZSI49wkgbazr7gcDHvX0Hd+GVjvF&#10;aG83FrbF0JpA4DZ6p/jVE+DbFr+2u7A3N5aW0pN9HgASKV6AtzkE/StKUY397Yfuvdnzt8P/ABHZ&#10;WPiGe71hZbxZEIhMjEiJyeGOPSu21aO+1jTNQ1+w1bS/9B2yTRvOBJJHnkoCOT2xUnxO+F9nomrJ&#10;eaBfMXuw0r2xhBkjHUbQBjOK80g1TVPDc7xmOCWyuAUlRrcocj1J4DewrqdNSd4ilqvdL9ld3N9P&#10;eXmn6lHAd+Zre6cBgueDz0x1rPiuk5s5prW5RpCrur7sjPUe9Xl8P3HibTNS1tpBazoQyxHADoAM&#10;nAGccVleHPD8dykv2i/SymiBkh3qQkhHb2NU4WIcWrXPSLbXvDdibPS4gILPYXN00ZeVJiOwHT09&#10;Oa7fwn4o0a506aG61VftCMUa0nUqVbHysjDhgeOlfP8A4Z1BFvprnUY2eSEFA+RtfsRitjw9qsum&#10;3EtxJZ2yvM2IzMxJUeox/WueVCUgTb3e57Jp99a32sG2vFSyedTsZ1LJI4PHGPlz2NaXh/UrjSZ7&#10;uCDT9s9xIBJIp3CUjoce1ecT/EPUdT1vT7eOwlgjtcRzXFlHiQqRznJKn+VWbfVILM3K3V3cQbjI&#10;1tcZ2tu4+8e2eKznTaROtttD1nQLy4vrW5unhlVnYusrSd14IGetJBdWsEk4lt4bsFOMJkjJz94H&#10;71eB+KfF+vxQWLSK1rayZkhkjkYRzkHG8c4yOcgfjXXfDK61LxMlyYdatlZUEiRuu1mfPQg/oRUS&#10;pSirigpSfu7HrOnQ6Zd3xuLTAuEjLNJC53nn7rIeGPpUuoaZGdSjm1EulqAPMtWykjjHDNzkD3xX&#10;FarrOoaXfOsdzD5kCRt5ywiNsE7WDDvg961vEdruns9RuLy6u28sRpL5vK7uQCD1HtU62FK+hF4j&#10;1WK0t4odKuF27m3QSMZHRO3P8q1PCviQwW4dhvLEL5zIQcd1x2qC8udaj0WKS10lGMcWGQIrF0zn&#10;LVRtLHULizW6XVLY280paOLcpMZ7rgdPxrPn10Gqb1sdPd6lbXGoBEjiZSMgIuC/sajGj2tvFd3T&#10;zrM1xt2ROmSo75H9axrKPTtHgSZrE35B+dFlOeTyST60l9r1zcahHZrC1pDvxDGEG8jHALdAKvnJ&#10;kuXTqatra2y2O1pFYQNwqnBB9StXbOSG7tZVuZ5YVlBVZ4WIZPQjHSsibXbpb6C2v5be4GAi2kKK&#10;Ax7FnXnNTWFxm+ulnt/JtkcL5EiFevXbnsPeqTsOM33OT1RtU0+xvLbxAjeJdEmP7qW5iCvDIOnz&#10;849c1nWek6p4huINUlXSrk2IC2cdlqCK4A/vsnevQbia3mjudKlWK6smYNEk0JIf6jpXJar8LtD0&#10;W6XWLfXL7TYZMNdQ2iq28HptUfdHtzWykpLTc78PWX2i1rtm1/ZNBf6dqFpMn7xlW9jJBx2cA/rW&#10;J4Q0nwmzPcadrutWd8TsuLW6uVlVyD0xjH41z+pa3H4P8XzyaZaz3mlyRr9p+0y/Z7o5/iXcefy5&#10;rsNAvNB1a1TU9MEWpWe7N3ELcC4gHZ2Tv/vLU2mludlOpF3cUR6xZ6NptpeXFnCIrkECVoAEJY9N&#10;wrP1FdFh0i6u57iRbqWBf3LdNw5BB6/WpfiQuvP5MtlZG8sLfPm3aREOsfbcCPmx6imweB76aNL4&#10;agNb8+MNHb2rfvEH0bHPsKxlCb1bOdxnVu1sQaZDpFzpLSXmlxyLdAEhbgxcj+JW6qa19K8QeGdN&#10;t1hvNVa2iHy4u7vzHx6A4zXLeJ9XXR/DP9l3NnPOXJCwtCTNFjknjkGuZ8Nax4VngiGpaVfBZSVO&#10;LlUkU+uXGD+dbxhKUSYzak10R7VYXXh1Yp59H1e3l8w4draQSOx9HA/nRDa272LK15M++TLLjGDj&#10;vmvIfB2tWfhf4gLCby8XRnlGDdQLvAb3HBHvX0vNHDCyQ+XazxzDejxoDuGMiolSlTd77nSmpQUk&#10;cFc+DGuv3kciSjblQp2MPb3/AArlf7KlHiYaleW95pUsTGIWrxECfP8AErDgn616leYs5lto7OYQ&#10;ygnEJIbcPc9K4rxJ4otdP/tHQrqXUNPuPlmVb0ZwP76P0I+lODdtDnnNRd7GDBqmjW2n6xNf6fe3&#10;ziXy7m0KBHx2cBRyPesJbdotMdvC15LO6OGMV1blGhB5CsOjemabqfirxCulXM3hR5dXtHb5b2BU&#10;lMJ7q3G7H4Vl6d8RPEWm6XKdaa7MbjaEe2O0nuM44rZUpWvYnnU9bMvar4raw0lRfadcxaltKF7O&#10;MsVPpkHiut8BeLoNU0MaXbWt/db1LTboz50TepDcMKqeCdP03xRBHf2N7PbySnKxTp5kW4d8jkV6&#10;F4kn0jS9HH9qWMAVE+eaMlASO/y4OaVRwUfM1UYQi3J7nm0llBfM91NoVzA1s+4zSQ+WGx6qOn1q&#10;2LTw9eWNxLa30EM5QeUVuSybv7vr1/EVfh8Y2+sH7L4c0uTzxwJZl+Vh7biM1l6bfeEZZ5tNvLKR&#10;73d/pFnNbmLLd9jA5/EVjzqTFBc6tHYkh1q3tbq4gQIiTtyzDpj3qpLfXT3EptYlMag/MMnFQvb2&#10;99crDHJtO3J8wZ6delXbRYraUQafJJINo3+aMAD1rOMU1qcFo9DRRtNe0tilxK9w6nzPl27T6f8A&#10;1647xrfeRZtbWikBj97nLH2Naa3U11dTC1V5HGS39wY75rG8V2pl0zMsjo2SMjue/PoKahZmlMs+&#10;GhezaHESSkmMPv8AvY9qadYexvo/tyyTbmCbieM+hFc9Hrlz/ZSwfbkAhPyAdeOgPrVSPVje3n2q&#10;W/VApyQq5Le3tmrVNtsxt7t2ehS6hdtOIUiDKxA+X7qD2rVtZpI4DbRxwzQ5+crJ8ufcdzXF6brU&#10;d66xLdCBGH9/aijuWaoY9YtbG7mTTrdplP35YskufUe1JU2KNktNz0zTdY0rw+73A+zrO69sE49A&#10;PWobrWJry7e6td0JZQCxPO32HbmuO0G8hvbhlk05rkhtzhQSQPTNdkkNghS7kTaikN5cafKg/ugH&#10;qayk23Y1hZpmR451iVNOiVbF7uZhtCyKeE9cev8AKkC21xptrJfQI/lp80SjAB7D3rYa4n1a7eS3&#10;tEJwMtNgYH1PHSm/ZNMt2UPcyOUzuAbC5PYeo961WiSFO2luhnabrEEOom4uiVi27REnCr+FbCeJ&#10;rme6ja3torcA/I2ccetQ6pY202nh7e1CKCAGbv71k6Vpa3zRzMWQKxJUrnGD1pOKlqZ8itdM65tQ&#10;ZYvOmuIhM/Vs/qK0dFvbWAmSZuW4JfjI/oKxL3R7JYIxFM1w6ZaRdp+UD+lURcLbIhkl8+WRvkTP&#10;CA9BUyTSI5dNzp/EGsWbyRQIE2A4JH8X0qjp11Z284kiYoik7pCcFs+9Y2oi7lcl7dg0Y+6vAA+v&#10;SoHaeKCKK3tibhxu4GVjHqfU+n1qOZyLcXojqre802IxCJfLBdmbH3m9K19PjykerJHHE6OdkWch&#10;j23AdR9a4nSoWxEGjdSD87MCCB3Y109rcxQW+2FJAhP7tcfO/vTjKzsS1JPUb4jt1ubH7Ra2ohnm&#10;3NPdbMsxPQZ7AelcH4smsBp0+lfZ3e6KDZhN5LHqQo6cd67qDVJZ52sWX7XIXLEKSQo96l0/S7Wz&#10;muLoRRefcE73j+/t/uZ9K6VUUmr9DeFZKNpHidtpF1aQ2l/afaXkgbC+apd5V7oAOhrv/BGnLp0p&#10;1CSQPBet8lvuw6+pI7c12UdjeXmrn7NC5ZYt3mOc4Ue36ZqpqUFrJOIrm3Vyrb1SIYDH04/lUVoq&#10;bBOLOQ8c6tqsd6ZY7stHE/lxvM2QB6AdBWjpHjq2uLbyfsKrbQxBF3P80r98eg9hWl4gtLCWxk/t&#10;G3gRsZjEa9B2GKq+AfCenQ3rX14HMa/NGh5CjHX6+1Z+yi42YVXDSS3Nfw9bSXshK2bWp5ZC7fIu&#10;R1x3FV72wXz30u3c3G0hwynkt/EM9hXQ3BaLV1ZTI9tL8ileBt9zUsNvayPPDErylTu67c/jXNyK&#10;OhqpNbnLXWmvZXqjznAlTBhiwFUf3mbqT7CtXQCMtHHDHHuiIJbljzzk/wBKfBa7rvbNtSRsjk54&#10;9BV2yt47OSWcRt5ojOB6DuaymXHVnE+ILOTDK2d0F1lXXjjHpUdsnlz/AGyNMxrblnQ/xN25rsNS&#10;ijGlyPJEryuA2M9Saxk05rqMW+3CsvOBgYrCUjplJWuc1JYs2hGeTczuHKqvIB9K5rwX4fvr7VGh&#10;kt33vKFTdxkHv/OvXrWzh/sh7RAhEB3qwx+IrP8AAEPl+J1nk3YS4eX5+iDpx7VcKnQxqzTpmvca&#10;pY+DLxNJtbcy24bY7MWJTAGSP8K6TTZE1rT2mtXBbBY9AD/nvXFeNI5dWurmaJ1IWY+WQc7lI5qb&#10;wB9r0u0eQMhITmNjwWHQfXFVVs3oQ4cqUonWXVgl0UkumSIlQJE6Z96871Kz1LQPGDX8VrMNPfdv&#10;XeQCexx2+teqSNBqFv8AatpMu3PzHt6Z9KzL28g1CKS0uvLGxCpUjduGOnvVxnG2p0RmmmmY95aQ&#10;xQwa1b3TG2lCPIh+Zlfsc+ta66ikfmWnnM08f3fQA89fSsuzWK3hezjtQ9pdpgFjt8lx0LHpg1I/&#10;lx3FquqMIvKUiVkXIKdjx1IPf3rN6md1YqxW8ialdQtGG8yNZPUk57VD4wVmntZokYeW6A8BeOM8&#10;1LH4ksxqDmZJIo/9W0mPuqOQTWPfeKtJ8Wz3Gn6bcR7LfCxztxvOeuK2hHqYyxEIt8x0iThrpftG&#10;YlcHymc8MB1J9qzfEd5eXUKSWc0TxRRmNwACHHsPp3rG0+9vvMWOW5s3sreE2+S+6bzD0yvrVLwj&#10;LDb3BurrUvPaYsk0LLgRgduep+lHJqZSxKivdKj6lqd1Zt/Z8ipsib5UA+UKccis+zaz1OGLQd6L&#10;cQP9qvnJLCSRh2Y+ldfpNqF1e+P2eGOKZDJEyIdqj/aFctqnhP7BeLItzO8txJvnUMFO3PQH0reE&#10;UlZGnteZXWhnXVvpf2420O+WJl2rtiyCR39Mj1rWsbOOPFrHeWt3DIoXDthh64B+6aik0VrDUDeX&#10;V4fsM64hVGBC8ZAb05GKoy31rJ9ngurePdIxKqRkyY64FXrYXtDvdP00aZooeSSIIf3jyS4DMg7A&#10;964/WfGWj29q0d419Ot2hFutvKYwWzhdwHb61d1ZNNuIrKB7+cKiFlgdSSo7jPQCvMfHqWlvYSSW&#10;t19piRmRpAML7KM85rJcspI1Sbjqyl4rvrzTA0Vyl87zxtIYp22+Wx6HjPGPWsHw/wDE7XNJCWkq&#10;i4tSgjMYQbzjoAewrqfAmrWGpaZLZ+I7WKWOQlRcqdrIqjAyT1x6d6xZdK8Lx3DtpmrGO9eVofMl&#10;UeWiHoVA5HHfFd9NQfuyRxuNOavLc57WPGd1eWl/pVvp8EMN1MJAzNlkI7Z6V6Toc+kf8Itp8lnr&#10;sklzYyJtQL86lvvKv+fevNZPBctzNIdJ1C3vwjDlWwzE9NqnkipfFdxfWGrW9tLpv9ntZxqBaqux&#10;94H32A6NnmtKlKMlaJnOk5axZ7/eR+GLq81qXWIob14Y08i4ljIdpCvA+o71lX1tBpvi/QNYtIze&#10;XkakyEttEezHH+FZHhLT5vGr2F3Pd2jzxWu+5CXJiMrY4LEjhhxx3Nd14esMac0usnzJG2xygnOw&#10;rkA57EnH5VxTbj7rYk6ltSpb3yza5qFjeaUiXUj+dNNy+9H5RQDwp9apab4ivrDVlN/aQQWhlaPz&#10;HgVo4QRxt9GrpbjTxBpEwu7tBeSSoY443JZ9pySTjjjj2qj4jjex8LT6hNoyXILFrUZ3NvPAQg9e&#10;vWsYpbGji5MtGxivNBuL64uBHbWzbIWQZL5Gdv1NaKjTpoGF9cJcMkCmKFFw8T+7fTNcf5N1pWp2&#10;a6lHG6GFTNYySF2SQrklQO31q9pd9MsGq3StILSZCYgv3mA44HZRSlTaNIycPi3OhdtNvLa0jkj+&#10;1qSJFdmJ2+5Pb6UtjYadZSNJazSi6mlMxjScqqnscA4zWHY6fZX3htHheeEoTMrPPuDn34HHXinJ&#10;/Z6wPLHBJ5MyKVlY8s56ZI7fSoGpHTX0UVxqMuoWl8YZGj8pUn+Zd/G48GpdSuP7PjgUot2jKFUC&#10;MD5u+B29cmsa/iVv7PnltGAjILLGQFTsOO3/ANeuhjhtbjQvtV5bG4iZiqKwwwz0ye1JVGhODcrm&#10;DeTabqFzHHcW7PMrqisnJbPcgYwRWjf2S6bbpGkjIHHzMR+Q46VHFcw+ctmDGnkHGBDgn056t9RT&#10;Rr9sjz6dc2bzR+aHJkBxEOhDHHXvVe01sy4RnHfYs2l20FjeSNukSQDcE74HQVl6pqEVjocE0cO9&#10;NnlspX7zNyd2PvD/AOtWvf2ayadcCwlkFvJgDCYIH17VxniO6kt3jPltaxRnhnOSvP8AM1CjvI2n&#10;ByirFyGTQ7eF9SkdFkV/MaLBQ7wOAB0OPerdhqUUmm2f2iC6u/OlBhZo+MZ5Yv2ArBwkVq/9sxQS&#10;2kwLxlH3Bx3LY6n2rat4J7Wxt7qxiW7smZFV5JCIUUf3gOFx79aEnfU5JWTQ/TL/AF6PW75BYP5s&#10;EThIpGwi88EDoTjml1/Ureewinsrm2hmtzukaH5VZ8cq+PX1Fal1Yw+Y91ILiOQP5l1mUvEFUdVx&#10;0BrN02eKzv44d1pbxSA+YyQcPu6cHvVSjZBGSTv0NJL6STwpp+oW2mQRoG3TQxMW2juQa0PCv715&#10;Lppd+F3LIQPlZjkKQfpmr+iwxrb/AGaO1dIJkdWj2BQd3U4FYmi6Tc6dbXiXEN3G6SswUDmRQMK3&#10;PQYqYppG6gpJNHI+JNBudbk1i1vfIm1i2lFxagMCkobqn8qddLAnhK5jEf2MxlYPszsN0jjAdRng&#10;DNW73UbOz1CG4tHuZ7tJfII3LsjjIyWYn7xyMfjVr7MviXWbb/R3exuQJl8psMGHXnoB6muuNXmt&#10;cJNbHJ+HNN1C7EuhXDQwxyM3yM5YRR9d2ewX+9XoVlHDpfg2z07w/dTzqk0wuroDYXVRliP7q8/U&#10;1BDaaKba8htZJLeKeMxtcli7SbTynqUz0H407TLaPS7C/Jdm82ZmVj91QdvUfh0qKklKWhcLWsjO&#10;8aR6hNHY2WhqqatNFHLMJDgmAcAZPcHk/hVeGW+0m+vLHR18zVTCNss90WMMR4OAej5JJauk0y1u&#10;54dH1a8kVljRjMrDadjEgc9uxqj4v0yHS4LzXrS1eTUI4tsQjBPmBjxx6806c7Gytaxg+G9XHgO1&#10;sI9Rnk1C/wBVuHhWZpTIkSZPzkNkEk9/ar2uQT6he25hginWRWSKO4XeUY/xf4CmP4WF3ZQwyQyG&#10;VRGyCTnaBg5H0Oa1pbW9hCW8xE7GXd5g+UqeuAamcnF3IdNSdzEu4beXVor7V2PmrbrDNLOf3bqv&#10;8DL0I/lXFaOsmoXWo6XDKLTQJpzdLciLKKykkIrY4BH4V3njfTtSkivIgvmRX0DMseMNx2z2rkNF&#10;F/oegado00P7q/glhNsckK2Cd49McfnWkKt1qKdJtbF28ux9ht1mvTqFvtCxXOVTyn/u8dRjvXJa&#10;l4muobGD7RGwu7SZrdJfs+5mgbqXbq2B0qa/ePw3Z6e08iS2BkTdwJJBMOv7vuPSq+qapeReL7nW&#10;PsuLBrcF0mTZFM4H3Coxg8/SuqjU6M53SsYetXdvHeQIbG31CCK2JimQlWmJPyyE9/Q+ldF4C8Uz&#10;6dpbT3j314ANs8Rk3lFPGUzyMcVD4R8OjXbtbrRtOu9ZP2dZ10jLQpbsxOUOfzGOOav6t8L9W8J3&#10;kOseJIZ7GzM3nBUIuNgJ+623p6V2PkkroUcLzrc9K+FulaDfeF7yfVJLuO4j33MFuD8yHna2RznH&#10;UV454psL7U/FCnXLy6/szIX7ZISwhT+8qE/e/WvU9M1mO21LTJPC7PaRIWDPcn/WK3IyO2aTUG0/&#10;XNR/4nttbiFmIkSP5VAPUj1INcEKjhLU61GPIzhtWtrW0RH8L6rNdWJuVkcOoR5MDBdh0HtXVfC7&#10;xj4fhvJtV16O+/tGNnt4ZIpFwE9SepOcdK5uDwDq1jO227trbTUuGfcMPIIhyMr0Ga0PDvhfTJ5J&#10;SfIS33tKjlw2GJ7Z6ZPUVnVjzdTndRR6nqNhqel3FkrQRL/aU8pWISDkL1JzWHe3E2o6iNTilk/c&#10;yhA6nkkcdPTNZDXAg1G1soJo7grI0SmP+HPXB7itO+1C4+zWlqZWFtZKzBPKCZX+8SOvPSuWMe5T&#10;ldbjfEWsyeXFf3MeGiVld4x2Hf61h3eiadqSLeG3lRriEKZm6+3HTp+ddFI0NqrR435jY5LZyWHP&#10;8/zqldS3s2lT20cj2u4INr4QFB6ClFWlc0i7WtuR61pHg7R/BU81hfK18kTRpp0SrsHH3m9M9fxr&#10;xK5vLj+xraJQyyTkhIY2IRcnqfpXvvw303Sb/SdRS4smkn8uSVY9wZXP3X5+nIry688NTLe3Mt40&#10;VjZCRPsrZBIKHgH+7nNd1OF0ZTam/e3Nx0/snwRod0MPchTCsJG4mQc9eoPJPpW38NfEWm2+kJDf&#10;x3zyXNwSbi1GTET0HUVx2pLqdneva/a/ttlbAyxEDZHuKdd5+8ecUvgm20XzYptYgvprmKErcFGx&#10;C0ZGUZT6546VoqNtxVKmho6tpbRarLfapq1zlZN8TM37wDd329SOvNdfoniC8vvtd7e6ktzFZypa&#10;STop3PkZDYPpx+deW+LLq+/4lum6TYrHHMHmDoCzEL/f/rXQTvdf8K8muJoZ49Qmn3rBAuRMTxub&#10;HQAZP4USh1J5m7XKfxCt10++m1K0H2qaWIhW6eST1z9RxisXwi3iO9lhuI7WOYB8FbmXarL6huoA&#10;r2Pw3pNvf+GbGG0jKWJuNnzfvHyFBwSepPP50muWejtpdtHq06wwh3jgW2QRGQ56Me3H5miMk1Zo&#10;0tTe+47whomm3sMlp/bNlK1uF22seDHG3Ugn0rR07T9EsLya/M1rZMZDGYoSSkzH9FxWJoNjochl&#10;bQdLa3jU7ovPYrJMc8qD/FWJ4murj+1W/s+ynFt5u9xMm3agPPB5/God+hEubaLPVr77P4hjex02&#10;aLy9P24IA8uQjuPU9q6KK3tIPD9lYy2dq1wn3lwGUg5zn35ryrwld6rqEM6aJYGC2gfEkmTukb+Q&#10;FdJLqerLEGkVIB90y9fmHc/StY3WrOeVWrBWOovLfSrUPHDbxRJsUCNOFT+9k1iS6NpF2lxsXyI4&#10;0yWDng/1Nc9NHqk+po2pTSDTnZSjxDJde9dHYXem2/l/Zd8tu0o3AfMT7n0zTbbepHNO3M2YE3hq&#10;8mRJ7fUraGGAY+zzIFDjPQEd/rWfqeo6d/ammR2N1c2xW7FvdRtgJtxw613MtvLdfad9i/lOS2zp&#10;j2rkr/RdAnkNtftLGpUFIoGP38927e9TOmmaRnd+8Q6T4kvft72/mJBbrcqxWQDcwVuqntmsf4l6&#10;Vda9YXUhaCGIMZUkhJaZU3dM9ge5rVbQo5r+KK1aO02ybm3cgx9/xNVo/Dt9Hq8175ryWZO2WPnd&#10;sJ4XHpj0rKEJp6FRWt0zzVPAul2MDWutX1xL9rCtZBG3eWevJ7k+lVoNL8XQefY6fYvPdS/vY5yA&#10;iQw5wFf/AOvXrfjrwjodnqcd7psgW7uJIjGGkJW3UjgD0rkvF1/qHh/wzqBfUjHcxyASEtvN2N2c&#10;sR2HT6V0KbvYuUovzMXRdavNP0ctca7Zy3Ltulmt2O+ErkCMr0x/OuD+L/ifUtUtrXTR5hMwMlw7&#10;KC8w7ZP8I9q7HXV8NzaI+oyN9mN1As8aQ/xSDvx7+teI3Nzfy3RuFllL5Lb+v41pRpXlzGDpuUtE&#10;dn4D8XWWh6e9jcwLJcSoY/MaMM2ewOfur9Kr+JbqS+1C0kgNqb22m3TQxxho8Y4Cgfe465qLw98O&#10;9Y8VQtc6XN5yqATK+ItxPXhuuOlanhHwP4x0Sdtbi+zWcVuzp5lwwG8DqAOv0OMVpOmots09jJe8&#10;2dd4LtbnxAw1WDRwsdrmJ7N37kY3FuMewHStv4gaJHa+GdIvdP0eyX7DtN3NK7bnZidoYjk7cdvS&#10;rmjTXS6jJ9nvbdkuimVEXyxggHP5mtLxKsmteB9W8KyIsmoW8m6a4HIaQdNvqMdq5FVfNtoDb2R5&#10;vYeLbTxHp15Drd9bCeElJUEJjDjPCKw5YnjmovDml6Xpniy2uNYuWtLaIqyRoC5cEc8gYyBjFU/h&#10;98K9R8RxXMl1fS6e1lcFfJddvz4z+tb/AIs0u603RpbOWGPMR/cPDFtS4+TOD/tA9a2lZaRY3SdP&#10;qbGtaXpGnXdmNNmCyvPhxcIFVVPO58d8HNSX13c3F1e6fYFHMAYtiHG9ByuG789K4fwVq9xdWUWk&#10;yQiO1aQefOWaVkwensM9a0zqGpr4wuha3ULGJzGm1gAV7uOeR/hXLOlNsFGT3L2t3Gj22sQXl5Nc&#10;3KmzQMGn2hZR97b6kGrnjHTYtQt7LUNPgWRbtQ0A3Almz0Y9s881j2l5aajq01vqUMaJHFtRlQEO&#10;gOSyjtmn2k8/9p6rpdtcFtJ02JJopgMeSzZCLnuCaFTdhRui1qkb6bMIPEMVklsUDGK1mLkAepNd&#10;dpnxA0826pa2rJKoXCQKGAiQYBBPIwOteO6VoF14hk1LUdY1iG1S0i5Wdi3mN/cGOM9+aX4cXWrR&#10;6hqml2V4D50RWOFGCyTgN0VzwvrjvVyoaXJcZPc95tdU07xHp95ZyLDA2Spk24llDc8+tc34p0yL&#10;Q5JJPIjubm4KIYgdvlYHLgD2IrI8P6larq1rPdW9yb6GMGdZEKKxXgnI4x6+9dAZLXWreVrryxeq&#10;C8KTKUSRWBA59M4rl1vys0jdKzK9/C6xbUjm1RPLCvaxqN2Mdm9PWlTxJZada6ZZPYzi6jzGJAuy&#10;XDD7inPzCuKsNVmPiJtNs1UxWzNHcyxsVKHocGusdbXUGgslW7mv4cvbySyAD5e/+8M/Sk6bixKG&#10;hqaBcNJHeapdtIs002LeKYkMgGOo/CrXiPTdI8Q6bbXP+j/abq7j3Q+YVL4OSFYdM9CawIdP1y4l&#10;kW6vluLtmDTM6ku7DoAeg9KhsVuLXSrXUdajjjtW1B0geOTa0cgGduD7CtIXTuh8rWqN+8Fn4T1u&#10;XT7pY30+SJriKFGLpHIRwN3Uc8Z9arCS4uJbcwyLpokTzJBMflDD+HJ4z71qztpuvo8ElsNSkleM&#10;F1DJ5Qzndx1Famu6fYyXdvpup6cL3TopRGlyDhCT124549appSC6fxHCLrk2s209qGimuYyYrm3L&#10;eWxDdCH69Pzp8Phn7EqajaG5tHktSFguZtwaQH+E9xx0rsLzw7pVgHn0+Ke7l2GMF4hlIudnzfxH&#10;OePSp9K1SS38Ou72n2i4tIhDIk8QkKOThGU+uM1SSitDTmgtImd4XtNIvPDs66pMrefE0cyxnbul&#10;DdCe30rodF8MwRWsdvbvDFp6xMYUchpYS2cqR355zVaTTI2iit5fIt59VXEkUMWFVlGW69GPBz7U&#10;6LR9S0jTJoIrH7ascYYeTLtdcN93B5yf7tUkmtBc71s9CKznjsbmaNr+K0WECKEggjAHVievPNYP&#10;i7VdRvPKGn6hLCGByPNB3gf8tBg9K6+607R50tru6s4TJcwGKSxkUDJ9V/ukVxPirwdYTxCfS2i0&#10;4XMXlRwvIT5JTuzduaEo9TGST6lhYdH0/aXlvLvUJwXdrObMUeBy2OoJ71Lex6d4msoprS+IurOM&#10;4jnXgsB0NeRWGmapZ6/aW9hdSS3cu4SfvDw4PO0+mOa9J8LaHrlvfx/2jL9qZU5VnDbwT2A7im4O&#10;Lvc0VOT965es7my0zTUtpElgEoxcXEoyobrtTrlT6EVh20Ol2LSNpyLNAYTcRGWNcKN3KsOgYH9M&#10;Vo+PjHYlobC5lSSFgrtKODuGQF9x3Fea6ot3/wAI1a2s941paPdyPdWci7pCzAESIR/CcdKx5XK6&#10;ZPvSd0dRrWu2moafJp81i7W7bsrG+zaxOcrjpk0zw9p7RkRT3jT7xmUgs3lgf8syT1x6imXeneH9&#10;Q0GxWS+WCQ2pZDG+WhkU9HA6Zx0PrVjwtrWtS2txpV1i7syytbhT8+e4HtWXKlobW7biS6zqVvqE&#10;El1CTZeU0ah+fNToBx16Vp6nplveRQXUGbe2uECmIYEecg8AdORXZ6DY6Vqnh+OKbSzchnY4VOh7&#10;H271b0rwz9h8s28LNboCAjx7nBbrj29q3jGyuirROD1/wrqni3XtQj8w21nuV7Rp48LKpADN8vAO&#10;eMd65Xxz8OdP0h7b7FqQiLoqyCRQQ0pOCFHpXrHimyvnlM2lyuLSRfLaOJSCzgZA2HkZxiuT0nR7&#10;PXLa4ub7R7nbbM3mwyMQYSP4hmuiM5W8iIyeyVkYHhywv7eA6XfI8Eh3BEQlFYlfUfhWP4bt3h0u&#10;+iuNZvImEjK8UspZ9w46+1evJoNtqXhGOx0G3M2+PdjzsbeeWBPQ4FQx+G9H0+d9T8NadHcyWyqJ&#10;orxdzSErhkCdznJ3elZPldzVKF3I878V6Lp+qeHlXS9HkM1uhkL43MWwA5Ge38WD0rC8GWd2srPq&#10;GnK1g9vs3GHazAnqWB59a9Qm1zUp2j02z0qOKRoyhjSIKH6ja3Y56ZrnJIYtNuIofEV7a2k0zDZb&#10;pOfLUHgDA44/nURqPZmUkk7mjaal4c/tfTLxLNpJ7QeTMZ498WwDO3d3/pXaalc6HeQ2+vRackUC&#10;yhY7ZkGZE9c9+a84sI4tOhvtI0+0kncL54YrvdlU8sAOgHeta08WadeA28txNZbIjxEQ8ase2zqv&#10;4VU07aGU5u1kzpofG+hw6on2OFrSG43KonX50kHUN7eldTfata3mm26Ws5mZPvOBznHC47r7V86a&#10;PeT6l4w8uzhkvfKlBaNesgHcqfzr0MXcVrtt7C9f7SpZ7iGSMqwyeoxxUTjKNjKz5OZs7+5ka41B&#10;NNeGDc0KyRNGhHzf7X+cVX1C7lvHW1CxxXSR+W6oCFOeM+471wWnfEDUjKX8mecwybI8uG3qOuB1&#10;/DNdPD4sj1CC21FVjitJF3yxpxIuDgqQazbaQou/Q0ysljAsNpFG00Ax5jE73boTn2rnPGvha68R&#10;aMsB02xkmdm2PPnYrAcnjq2DkA1HqWvxS3v2fTb7ykkDFUlIz7jA6GpNK8UzSaa8Mi/cl4CA7g2P&#10;vA+4ohWcXoOM3cp6L4RsPD/h1NMluZ5ppj5abo8+WCORn0POBXn2n+FxZ6jeW+sXi3P2V3jitLhi&#10;BsbkMM4OK9xW3S702K6mknt3SD7RFPuJEmDyCD3HvWdLD4X8Q6ymo6pDJeagiBcY+8vauqOISd5G&#10;rleXvM8J8A+E/DR0nWbXxJDcT3iy8kH5YlJ++oHJI9qo+Co7Gz8X3Gkxx2mqwNIY7eZ42yVHO7LY&#10;I4zkV9OaLofh/TpLbTdOgjtgd8i3sg5bd95MmvO/FkOiR61JdS2dhb3CT/IMFTJxgkMOn8q6Y4iM&#10;ti3KHMrFS1+H9tearqk0ltJp0CRr9nuUYxRtIcHafUHnFSa34U0eFJv7Ljj1MSRqyD7QfMgkHDKy&#10;9GB6j1rpbvUtStdGhtNVHlW11hYJkw5UYyBtPtxmqmqxPfaTJHpWi2731yUCspKEY/2OpJ9q551X&#10;J2FVk7WR5L4V8HnV9Z1TRNS1mDT4mDS2SXCZieQDJVSfuN9OtbPgrS7Lw9qUvmXlvdQSYQ4bBjYH&#10;kY6/lWrpvhDWby5uodSv5tEuAcxw3Ue7zWHOB/d9vWsPUdCNsVuHW+v0tL1ftGU2DaeSyk8+xFFS&#10;TtykXnFpbHbeO/Dt1daYl5bTvchHLGTcBJs4P481Hpmr3kniaG01uye1aSABXZdrIMfK3oea6m5O&#10;n3FlAtq13HFLEpt5IWAER7xyA9axtRuLaTW/7OvQLCUQg280oaTa2ccD+76+lcieljnc1exmeI/i&#10;JNpHiBdNe3NyjZjeaUsm7PdccGtnwtqmkx2eohtLZoAwMVy58vyWH55H865u6WTXdTj0uaCw1K6s&#10;jufb8jbRxlQar3GlOsmoWdjZXsVuSTPtYgfL12sf5flWbpo2p3ir31PSdS1NdU0K0ubXU7HUHgxu&#10;McO18dNrYHP1qrq9vE1q0lzbRxuCGaRkORxyBg9ay9NvLNdECWNw5MiCJdnylSBwGHT8a1bdLXUJ&#10;P38ksdwkYjU4KZbGM++OlVGDSvczn7zdjmrK2XT9TiuI5YEViB8jEOCeQ2D3+lbl/FH5ial/aN5d&#10;T7huim5VucZJ7ms7XdFuDp4a4BN7at++MMhcEdifTj0rHGo3VtqPkzOJwAFUp8wYdaGpAk2rGzHq&#10;WoNq7xXKNGuflCOCqkd/rW1aXWseVJM1raebJmNcc9epwfauesJtPm1R21SJ0geAtDFD8jNKD6jP&#10;410+hvGdJmN3dOGtl3W4A2475J68VcUkaWSRmeLNO03U7q00zVdPsbycnmG7gYsMDrv7fSsnTtfX&#10;4ePcWMngm5vtFmz5M2n4Z7ckYKndg7T9a6bU1fUUtZ45IFZVBllVt7FvU1z/AIv0/wAVi0fbq9pe&#10;WMgxMZYdsgX0DDAFbRbkrHRTquMWomTp3inw/wCKdQit01Y6JcJ/qbbUbpx5g7oWBwR7fhWvri3H&#10;hzXdOM1jGxlG1ZUl5x/ssSF4681443gaG61n+zlvCJZQzQLK4IyOcM38I/CvSdIhuo/C9ppusQgm&#10;EfuZ45lnVCOByeD7g1c6ajbU1hfkO7sraz1y6S+ubH7RcxnBzGrTA9m3LWH8UvDtzZ28N7fw2txp&#10;BcB4I2CFM93Yrha53RdN1XTr+K7MljbbGyZrCVrYyr1w8Yyprq4/Fa3NvcwfaJbckMrNcrlGHoCe&#10;DVJyWgqk7WszBh8D/D+/gtLpI57a5Xkf8THeJV9D/CR9K3dX8Yaf4ctI7EWesRQwMqRXlsgmihPY&#10;Nk5xWZJprXPh/wC02t1I2l3HzSQPjNpJnnaRyF9CPWqNnZ6tJYXNnpZu7kW0ReQsqsxX2znetZyb&#10;l8RpKc5e6nobV946ZoYJvE+pPBDET5cttDgTDtnH8qSTUtE8ezx6VJDcT/ZSXt7p1MRVfQHrg+nI&#10;rhdG8YaH4g0+58J+LLRNJcn/AEa+K7DuHZsj5f5U3SJX0HX5dPsf7XsL1ABHdPKkkMqnoMY7+oOK&#10;n2clqtyqXLJ+9sb8fhoeD/Ex1nSLfy1Y4vELFVdc9QBxmu31PWNJ1u1W40y58u82hZLZoVdZl9HU&#10;8H69a5i38XTXkd3o+paNexlIC73VunmOvrle/r3qpo1roDeV/ZuvS295KP3S3kJtxJ7BsYyfyp80&#10;5fEF/s9DO8TaVLpt091punahpF8WDq2myt9nB/2lB2gGtCw8QW9/YH+1L6C6KEmaN2ydw9fSuK8Q&#10;X9pp99d+Zp+q7gxjurKed5ACD99UGCVPtVLQZPh14iv1sEkj0ya6UpLHK7xIG7MpJ4OexNX7PmWp&#10;zR5pM77U9R1Kzure9t7S0bSPLDwzfZhMAw6qwTnHvXWaZ4z0bxbp5a88Pafa6hbYEV5aMsjL6dQC&#10;K8vuPDGkfD3V4F1DVdUitrhQ0UqJ5ilgeOQelbWtRafcaimsW0xsHu49vnWMnlrI3bzFI61jKilq&#10;jpp2S3Kt/G011jSxtuy2SCRn8aw/E+oaxaoI0uUXqrfxAnvxV7Vryxu0EOn2P2K3hTMk7Scse7En&#10;r9K5bVJDqTR6fo91cyyHiSS5hEKRju2cksPetKMLnCo9ye21o6aqiOR7qV+sSdWPual1my1a90o3&#10;E3nIzrlY+Onenad4dmtzPDBcW7zxLl7hhtBBH8IrofDM0Om28yaw7EhQsQPOT6n/ABq5qMdUKn7j&#10;vueQ2MUttqBt7vfCuDl2UnH1rXkm0q1tZfs84jmVeFdMZz1Knofxrd+I0Fiqm7m3C4mO6G2jxtC9&#10;mc9efSqHwl8FL4v1JodSvGs7deIxsDbj3GOordNSXMVW5afvX0ZgaY019cxy28LvCG+d5eFJ9sda&#10;9Y0G1e8tIbVI4FaQbQ4wDJ68da39R8E6b4d0029jbyfaFHyp1z747VgeFdF1W11UXci3kLKMttOW&#10;Kn+6P4frXPUkp7Eunb34s07a3axu4tPjSSJA4Di3XMme3P8AjXWWxS0s1t1tVaXduVnGdn+JNcxY&#10;R3Fhrk88gkaGQ7o2U4A/H+ddVayvfnzbiaJBjChB2HcVyVXqS5vntYo69ef2Pbhrqxt5J5Mkdd49&#10;OPu4pZms59Ntms1t2kdMyh2yEY/TrUXiXRY7uKN5BPLCASwjbLOe2T2rD03S57HyWltntZWB+VwP&#10;wxjt9ea2UVy3HOEtJRZ1OlRrqez99FEsabXy+N2PQVckvktpI0hhVUTjcy8k+tcZpc90dXXzI2WH&#10;JByMD8K37q4aMGUIzqg5xySfQVzSdtCI3u4snu9Stojsu9wSTtH96T2NY8NpNqEreQvlsPmRFblR&#10;+NJaN5l017dQxqScAM+SB6BavwTOlwEjtxErE/O/3nz9Ogpt23Kemxmava6jI6q+oGG3RgZBGckj&#10;uKu6JrYguXWzVWwwCs552+9a0liLtA91dxiMLtCwptX3Ge9ZOq2uj2cCW9ir5AJd+mffihuLWhWk&#10;1c077WRFdurpG7OcmVz8v/16rHVrq9crbkRx4+aU8cewqDxJPayWsP2G3LPGoT5Bnce5JNZ13fW9&#10;jbxvPcqsyEbLcjAGe7Hvz2ojF9BSjdKx0ej217FYSRxSSwxt1OwlnP4cn+la2m3qJBHHczRxDdsE&#10;eP3jkdSay9F1aWKEXVxdTTXEi7IlU4xn37VLiGYySzwmNQdoKdz35qlJJmDTktTcTUHupZbeB0tY&#10;gADIc5b/AGRitPTLLbFGkNxbyHfli4xx/OuUinhgG4bl2DgYzmrdtfO94sLRtCHHzYySy+ntWqlc&#10;jWGqNeLRbW+1cfaJmaEZzL2J9AK25tJtYcWtqTJI69uoFZltcwXF5EkBETIv3W6ceuKdqN1rVnN5&#10;lpCY2cfu8DMjDv8AQVtBqxXPKTHS28yRGzdBvjIJYD7v1qWeGRkSRZANufusMYPUVUjGpEK08rM8&#10;4zJzjp2NWomtBbtJJJGfl2/e2j6D1qZUoMt4lqxSmtzCQ2ze6MDlQcmrM371LhnaQbkKnYOT7e1P&#10;h1N5LxLTT4VumDcgEbVI9TVi5jNxMY5bhYk28knqe/SsnhYs0hik2c/NOJbGe3hjVpgQi57DPJNV&#10;QLm3liSTKRtwG9R7Vv8A9lwJfltPywMZLu/y8ep9Kz9UhuLryZSjkLwR0GP8K454NnYqsJqwt1b+&#10;VYm6R12xNkqv3nFU763udswsdySypwScADHer6XDraECINKoIxj71TW7GaDzIYxJIM7Tuwo+v0rk&#10;acWNJN2MPSFkS0ZJQDKwweDjHrW1YWiQXHmXD+fC+CEAwFH+NMt7VmtnIQGUHdnsT3rQBAgEOxRM&#10;McA5xR1G1Zlq8mtVtVj80CLb8i9zjtWUs9rd3US2sglaOXlM7R8w4B9TTvEBkTQJiVVTkAybctn0&#10;Fc54cMMt1PAGeOTys+ar8jHTFEjXl925sXFxeWjOrCTCgnYAOufQ8VDrNzHeXFlHcx3MauB5bRDB&#10;Jx/F7VVsJzcs6zzTSqqsAQRvPNTWVi+pXMkdrdyqsDsyo/8ArCAMHj096umlcxdOxx/izQNevof7&#10;MOoLE0hLCRDhVTPQsO9eW32m6poPiq3+wSm5eKVSHVSUc9x717XquiTSKyPdSwAEhijZJHqAe9c7&#10;r2g311qENvYR+VbW5EjTT5UlCvOD3Y130aitYc6UWuVowdB0zxd4m1wXmlww6fafag0r+b8rHqcj&#10;1ru2tfC+nXluba1uNQujI3mI0/COTySRjA9hXL+GvE1xosF5Yqcwxl43SNeUGOlRfD/VBNBqN7qC&#10;XDhJT9ngCDao9T3OamT6nE6LXQ9JTVLUTX1jbviZ2Tcy4KgY4UZ71HqBiu9NaO3iWJoDvcyncQw7&#10;HsfoK5eRr6a/kureFAZkyWkIVU9qy9I1XUry2urPWJHisY3IR4lALE+hNc6q9RypyjtsblmlpezG&#10;OVmaYf6uIqAp98mqGq6ZYr4mkmLRxxRgiDB3HOOTn/CrOki1uLMXFtJJJdW8ZjjWRMDb0z71Usll&#10;bU4kmVWAbcfbtmmq+jNaVJ79CjfTTrpEt9nbcPEYA+MlVzyceuK88v7N7rTd7SKIVdxEoOeO59yT&#10;3r1DxPD52kSaZZyRxlGDSswzjJ6Vg6j4cit5dPuoSUhgXPlM3V+5NKlNJXOyVuU4mx06S8XTtHsL&#10;OYW8DGS4OD8+FJ5/HArRsvAslro8zTeH5r2/lbznudx2ww/3AFrv7Xa7o9lGEvXQ/KhCAjvn/Gls&#10;tQ1aCdheXtnZIDsKrIXMpPAHy8V0QrNy0OF1VFaI8xsfBt5e6e9xdXghYMVgt41IZVA6lgMA/qa9&#10;E0HwlpEPgl5reyxd3sIifzF3Ss5/jy2SPxrMutev9D8Xx28EKxpPJuuV5PmHoNo6AVseJvE0ci28&#10;7Ws9pNbvv+xQZKenzHqT3x71tOrK5g6zUtEVbKSbQ7MLeBGW1Kxx5cL/AMAAA+Y9c1taP4r0W6ud&#10;T0+S68ue5dVSCAblkGOzfw49ByayriytNf0i6s3kitNQndZBKWO4nHCn0/CuOtNG03SPGLape3YR&#10;NOAjNvISd8h/5aAjsKnSd2zGbVudM9F8P6leXD60moNKYtPcLDKRgqCOevVulbFjfSJplvOT9oVI&#10;zue4GX/4Co7njntXKW94tjrf2S91Td/akfnxzwRAqwA67G79BXQabq1vZTWOlX1xHHLfRlxJs2gE&#10;HgNjua5pblqom0zpNMktNSSN76OMK658xjmTB4IrGvbHTo4Z5NB1qMWNq/lyCfBfA6hR361VttSj&#10;fWr/AEpo0SN4T5HlNjjt7ms3xhfWmj+G4bq0sSwkyHiCZLMB1LDp3zThJvQ1jzPQ6HVdHWfwTe21&#10;netMifMJreMncT/dHHTpWTpslta+FLKPbM6WeP8ARzyXbtuboDUHgTxadZi8mLFpEtud8SSEnOMd&#10;T2p+pLo9h4auNPu9WC2gyxkhQt8zHGMetTK6dmLn5lbaxYvobfSo31qaN7uO5mRIY4H3BCR93J96&#10;7Dw5fW9xpV5BeOI3iGZFQ7jH6Kfes/UtL06y+FsEdvcxzrI8ciSS5YE444Heqfw/ghtYLpXkWSW4&#10;Ys0vQb8fcwecilNJx0NILl5ZXGDz9c1mCPSVa4eBsmKEZfjjk1c8U6jrWj39npkhhgV3BeNlDDPd&#10;T74rn9Q1zXfDi6pceHdQkhnVQrRwW8ZG1TySxGR61Je3ltLq1j/pk99IQszyy4csDyz47kGk4+7Y&#10;6vbR5nodnb61eWeozM6vLEFWNc9ASPToKc8NtqVh9jSOzmuThy5UMV55BJ4/KuAj1TTZtavNPu7i&#10;dE3f6LIWGC2c4J6j6Vp3X9qajBciG8s7a13KEmCHgd+BQk4o5vbST3K3jG0sdHtCz6bc752KIWkA&#10;iSMc5Ujoc+tcZrHi2OPw8L6LVVupkVbZrGJTiRs8ZI4bHAr1oRQatpMul3txBdW2wJ5aIQy8feLe&#10;/XFebeIfAOlaFfJrmnrcXlovGUj+ZW6Ajt1710U5RktRcsKy31O38MasutWMEM0ctzMbPdNJbyeU&#10;kUi/3weGz0/CtS10FtSms7mCSDdAhJQzLJvPqCDj2rhtF0DULjT4WumutGidvLSZPmZR1/eAHAye&#10;5zWLoqanpGma7c28009zp86xvIzAg/NztHpirlTTWhj7OcF7p7layTWaX91dBoxEE/dg528AfhVQ&#10;jc8f2uYW8lyrR8Z2qByMk+tc94V8TTax4VkuLlpEkYFJXMZ2Y/nj3q1bRtdWtvJJcW9w0Mkcqskp&#10;ZWAzkYPOK45u2h0UZPl1OcvfsUUk321YIhcyZaELtUuDgOM8AmtrSryTRNAluLe3DrasdkZ+6I26&#10;nPfnNa2qaI15dw3VvaieeRyRHJGHVAw6ken8qoo0Flp8trIhEqxsgUhmWbJ5H+HpWbnqmbShcq3L&#10;rNKs0zeVG8alEAyMkcED8a0tVt2i0Kze5eCEhtyxnLEt2wo5NdJBDp50i3kjVYmgVUYhQdvHy89f&#10;asvU3uEgWO3yJHYb5iBnZ3Htn1FbSmkkOlGxQ8OXN6sLssvnFFCebgqAN2SAG9q2bab7fYyTMGwx&#10;+VJBg/Kcce1ZNvP9jtcWY2zBv3m5dwye4z7VbEk1tpMEcIAkDj537A5JPuDWPPZ6Gijd6Fu5m/0H&#10;bNFBHdITGJQ2TGh7jB6n9KytVea1tEggjMzxkthR90+ue9E1k095HNFEI5dqyZJ+XI6cfWrsENxE&#10;zzO4uHdNshBzznmtZtyjqNe7IbKslxqEKXIDoIg+QMc45FZmt282wzWckAkeFgjMoyCTzj0q9NqU&#10;d2/2iNGRUXywFGe/OMVHevC9msqoF8kfd6deuawVR3KueReO/DNybyzks/3s+clyRsTpuJ/AYHvX&#10;MwWwn13OtAzSpN9pA3gwRgcBWB4b6V6nq63505hYwwxxIphkMgLHLnO4e9RHwVY2nh83F95hYIZF&#10;m3bklZiMKR0Heu2jVb0FOzRo+H/hp4ZvbyXWF1bUbDX7gC5sGtpwqw7R90KOgz69ulO1HVNZ8K20&#10;sXxE0M60jRukEgf75P3CwPBqv4V1K48Ozm/vNOU28V4koAfczrjAOeo9cGup+LF94f8AGdvFLZzT&#10;3UNsNrrH8od+oAz6Z611xlfRmcKqvaf3nAeHdVuoNNtp9PaztHspvMlmSPDTMf4TnOQOmBiuh1cW&#10;niLWDfRWM8jCPEkESbAWxliAPzqt4evtN0jxFBZ/Y4II5YCGaOPzZVdRgkluBnP4Cq1jqEdhe3De&#10;ZLHezKiRRq+1T1BL+n9c1k7tu5FarBJ2NfVdNt7i1ka3humSRIoQANqxtg8HPJJPGelef3cFoLe7&#10;/wCJfKJIULBGf/loDhiB2A9663XvFGsTafdNcxWk1yLXyIY5IcNDtPMiBepxjk9MV560l/qlsljZ&#10;xo95IrO2FJkYA9fUk9625dEjgbctkb0OqbYYNPCSRO67JPKjBZwf4s9vauls7KW+RESR1SFlUGRS&#10;MIv3gf5ip/Bng++0+/i1rdajbbK3kTZO/I+YH3GOKu29xeMdQv7z7DaWzb1KM53qR/EPX6UQw6vd&#10;lOpyLuyfVY9Ct7oYuVvJDIpJQ5/D2rQm8P2sb/apmIeRjIVc5Vm7j6YryjVfFGl6ZDAtqqK+C0ki&#10;8iRlPb0rS0Pxvcatal5I7k2Ns5YrH8zE46GtVBLoZOrWvoeieHbe3jvJVtgtmJVP7xQFUcdB/hUf&#10;iLwparpNmyWX2y3WQsSGByf73PU5/IVw914nutS08tZuYEsCD5v95v7uO59ataX471HaLXNrdiQA&#10;rhipCnrkdAaalyA5VE72Mz4jW0l3pGoaTYaM6fb0UPc4PGGAAHYZ9ua6Xwl4Nu9L8GXmkXywR6nc&#10;7PstyOTb245I56nr+ddZoWt6beW5hHnyLFlivkfISO4PqPSq+rS3dheG3+y+TN5at+8Yv8r9NwPf&#10;2+laqaaNnUfJZI8Q1201bWfHd9YTGO2s2CrbxRuVb5cKCO+DzkD1r0KPQPs/haeBLib7HbPgK4Jm&#10;Dj7yL7Egde1dXpMNn9o331nbNMq5W5dPmU9Rx2p97JJeWt1CrbJppC+9V5Y+tJtWCdaNkkjn/htq&#10;d1Lo91b6oW03ULciaCykwPMkbhdoHfaOlVtf12Ow0qeHW7yzuWGRAqw/MG9CT/OsPB8P+NG1LVJJ&#10;nt5Lq1QXLtgQKD8+D3bmsD4t6g0PiE6bBanWIYbuW6+XKB4jwgLAZ6cms4QNeSUn7q3N7QvHguNS&#10;s7FZtOcRDEbxZCg9SBn+KtHVfEG248uO1leaSRf3cqD95z03dkPv1rxbRLDX59b0/UrXRR5AmysS&#10;gkLzyPX8a9e11b6619LeysZEiEaqg8osUJb7zeoqKuHlGV0axoSS94t6v8QNF0/w9NYxyPFIJf8A&#10;SIlOwuwPAyOwNT22sxq8X9sXv2O1jtQ3lAh2LEElh69gK8Q+I2knT/Etza+ZK+0jexUgkn/PSoLB&#10;ri+1BI7m5aKJ7bguMjCfWtZUm9TgqYeSd7nu3hPxBDqelR6Zb3S3N9eSqIkklAMS5+7n+dSvq+qW&#10;mp382jiKcIwhnMpGwOOy44FePxX3hDSl077LNfTXG8m8bIX5h0Ckfw0zRvGU1rnT4v34lnJO18A5&#10;5wO+T0zS5SLrZan0RpnxDmaSIXtk0YePy32sGdiOpGOg9zSWcljq95Nd6f5uLdjg7gAnqT6/hXiP&#10;iLVGXSTqVjFPbCVijpGfuZ6gnq3ua3fDHiSfWoLfT7FxAiFVnEabSyjoB9e9ZuMlqaQpvdHrmoaR&#10;b3mL20ufKI2+ZM3yqzZ754/CtTX7iA28y/bGa5j2kBQMSEDuelZV1p11H4djbWbayS3RtsERfoTy&#10;ZGH0qrpVzbvFL9hlEsSyBv3hByfQVbkOS6NkupRWupaNDCqeTdykiSV+CR2A965/XPhOdVt7WO31&#10;AXEaMGmSfB3dyCR0UD8a6K4uNYhS7ureOIZVkGUG1MjHPuaf4W1E6TpC3MdzvDArM8hyTJ3BU8gY&#10;4q0+SzLUpU9bGP4c+FOnvoTx61OI0uJiqxR8IkWeMHqaNN+EPg/THlaxtIr0iVigmGdqjocVk+Nv&#10;EWqaXeW8hkEltcAeUVbIVQegArY0nVtQu4zNZ3COzxZGTg47tgdaftpplfWK+60RYn8K2tsi39nB&#10;DBg5EOMISOpx2ye1cF4y8FX2saiuoymZGypSJZA4VQecDoB7GvTl1O6k02P7ZaPGChEavwCB9P1q&#10;h9oeS5ClUVEw2F6DPbNTz63M3Wlf3keO+OtD16bfp+kwXJs5WZppWXa/ljGWwOi5rrdPUWOnRFtE&#10;SSewskWVoQU85wOXKk9+ma6Hxl/bEepx6lozyzzeV5e9I/lAx0x6A/nXA67qeuQ6nbxXE0st3LCF&#10;YR8ZU9cL6g1nUUprQ1SlJe6jprDWJrmK80e1sBFHdQ7mK9cgg/mKs6rHFpdnaTzsLqS3t3juYeGP&#10;z8HZ/tY/KsqO3nXTDcRzphcrKDKRLtx0IHfPNcaY9WuLq9vNNjnW1tFR5AgJEingFc9SetYwhK10&#10;w9nO+h2uh+D/AATaJbtJqUIiuVE7JDKcqpH3Dj+L3rc0HTfDd1dafDDa2l1OkMgnkVFBCDOxQQOX&#10;NeSeEbrULzUNRbc95eb3cxGEID04J6AgZ+tdj4b8QQ6cbry9PuDcwyAMuArRgjr9K05pxeo5VJ21&#10;ZzfjLw/4lXxVG1jHZ2mm3MjmATp8rADlG7jOO/WtzRo9DObqyt7Kxup7Tybm2lnxHIU5VhuOOGwa&#10;3YvFdhrEM+h29tcJOqDzgse8svXHsak1D4daJrFnDc2t1/Zlz5RfJjMgTB6kHg0TqRkrbDjUTVno&#10;ea+MPDT2+nWuoyeYragxL28X+p8wfe4XqO9ZvhnwXNpWsvb3dxDP56j7OYX+Q5Gdw+npXeTeC9c0&#10;rSW0n7aNUgfIiuY3P7lzzu4+6D0wK52z8EeLbayAttPurm/LY3s4EaRfxbueufSiM3y8tzRQlLax&#10;pLYy6tbzac0kdssyfJKn+sZB1bHXk1asI9H0jUdP0uw+0XMs0kaSTyyEhGPG76e3TiuQ8c6Dreha&#10;rpps9Xnm1O8xEwRfLEJ7DOeeTXb6F4V1PTZ5IfE4eFm5l8pQxDAcMXHTms3C3UUac7Xb0MzWru+0&#10;W9u7HR40FrLIwn86NXSchvvjjg+nPSrHh+x1DX7hb5oxBaoTCznjOeTjHIzjrXQ2+ipeT2nhyKNB&#10;cXX7yN0kIWYqCSoJ6Grfh9dSvI002wiW2EMjJKkybWA/9m+tU2lEVupXFkyvJHNMsbTo4WVm6beR&#10;yOQa4fTTqHizxbZWGlXlzcx290s1zFJCuECkF3U9zj9M17Pq1lptsts0FiY5EjKcsXySMHGe5NcF&#10;ptvItvc6jZ26xS6cGZTChRmduGiLd+OSKmDSdwVm+bsad9dXVjqt+qWqKHk8xoYhjMHZwo9vTrVR&#10;tatrW9mXSYLmSKOIzyRs+8MTwCqnlT/hXlvizxF4y8QagPJtDaPEymN4wVdiOAAe49q15G12NJNO&#10;062F9qL2/lX0xJHkMTy+R2H6VUoSe7JjSnJc0lY9P0DXdGvYoru9u3jUsSI1AJ3KMkEnoap6bqGl&#10;rp+oxW95LIkrefbqPmEh5Hzk/WvJfEllN4W1q0ikkieOW32NLG2UeRh98E8c10mjLZWHhrTdTfdq&#10;alwwNvINsXPKYH8Xrmp5XHqRyO+56Ha6nd6p4eS2kaJ7mF3kQn5Gzj7y/wAqv6brUltbPd6zDLHY&#10;x2nmXzB9xV+QVU9Sen51g2c1tLqVstnKswtog1qWiDFVP8LDueajttc0/faeH7u2muJHuFF4fJJb&#10;YW5JPbA4op2bCVO5J4FvtH1LXBLPfTS6XEWCLKhLRgjOATzx6+tXtPvtPu2vNZhiW6tZ5BG1tOpR&#10;4UHG5R2Zsda4fWfDeqQ+N7pfD9s9lp9xKY2/eYRos5AznIOO9d/D/Yi6TNFEkUV80SxrJvLDcOwF&#10;bT5VsDhZbnF2S+ZeavqWleH1EVteJiKP5ZQpHDj1G4Y4981FN4k8Sabfi5ithDAzCKWYQh3iaTor&#10;D2zVbUNRtRrEN/qkSwXGnhkMiSECZgMhdo6duaYI/EV3o8c1mIbptVUzpukLNEV9R/ex0p/FuUoy&#10;a2Oztp7F7GLT9Sube9uFk3zyS42SDGOnUGvPvGvgvVLS7ng0pp3trfMsVuU8zzFbBGG6j0/AV1Xg&#10;3w3LZXBXUvMhlaMuzzBWkm7/ADZPJ9MVsa9Mun6hYXlpqF/ma2fISPcpTP3G7jkdKw9qk2jWEeR+&#10;8eeW1tqyeGPseuWr2ttdsCZLlB5iMg2suR83PHWrfhDVIrKxsfLuITLZTGPE0ZLMoOfxrRvJNYut&#10;b4mubvC+YrPGCiKfXuc9PwrmtIhlPiqSHVjLb3A3TRS3HETgc7fXpx6UlFPUqbbe1j0LwP4ruI9Q&#10;FjcXmLaWYygxxk7GzlAR1wOvtXVzeIJrjU52lu5dJCkyKATJHIf7wIHGfT3rxnWtSuNB1W11ixuI&#10;p7feN06Ou09+mf51Fd+PZb2/t4bVTZ2zvtmkDfMqk8tnoP5VfLeOhwzlzSXKe132sw2aW2oIxkvU&#10;jIDoAx3ehA4/rVix26vpNxLqHlST/wDLRU5Kt6HHt2rldM10LaedpsltegMMyHBMuBjIHrjvR4P8&#10;Ted4h1KSSaWyaRt903BKNjAJHcAVCk0bQWpLcapNo/ihNNisVtWIWU/KVQqV7KDjNW7tNT8/SrzS&#10;pZNPuHkMckqn5lJzyQeMHp+NWL/TtE1uBNX/ALdaYQuVW4twCpO3Cn6D9Kr63ZavLptj52La+tT5&#10;iXayBo5Mj5WOP1zV2TY4yskc1481K/tEEIsYp2lb5p44y0qE+4+63uK5TxPPplxZWl3JcR3l9ajc&#10;Y87pFX0YdflPNel2McXiizjXxPdvHuif95alY2dgPlYj1JA/CvOdK+H9tD4na81HxBBYotwySxSc&#10;TSRspIZSeCM4BFVGnGRcVd2bseb+I/EF1pnjeXVLO4mR2AGFYgYIGePQ/rXq+njwzP4Ytr+8Nvb2&#10;cjq0lxZjzGO7+93VlP6VzHxK0PSo7IXE1ibWWKHyvPTLeYB0LL2OPTrWJ8GLPw7qNzc6T4m12506&#10;AwZs1K/uJ5Oyt/dPoTnrW1k43TIUNWos7+XRfDen36PDdRoL0+bHeuhZQw77hyDW1p0NnPrCx6rf&#10;Ilgfkku0cYL44ww/PmubtvhrqqX88N880NjJAzac5m+QyAj9OtQeFrZtHu59JvWhE55kjkciNwCc&#10;EZ5z1FYTi3rcLSW7ualjpWgJFcfZb4yX9vMzQsoO2Rc8EHufUUzRf7UjlazvreJbJAXjmMP71dxz&#10;gHuOehzVCw8K69eeI51sTAYoYzcJEW2rJGPvYPqM1bNrNpumTO1xcIh3bfNckLjnB/wrKalYSi4q&#10;8mVLyGa68WWkOn2Zilnk2q86lEVuxz712loW0m4EmrJLFYI6i4uIwH8uU/xcdgaoWcs19pmnajb2&#10;QJhi/d3EPIQkfeZTznnrTvAcV5bpdQapKtxG+JLuRjkKM9dv0qJx2BWNPTvG8Fvq2q6fcx2k9pOw&#10;TaJsLg/8tEA4J6EgcHmptOt7ewuJ77TZo7l3AAjBx+IJ4/Cs6wvdEvr29nGm2sqRyNAWigKFv7nA&#10;4BI9Ktpod9pU0eo6TZRraXWd0DybzGe+QelYVF0Rm2t4s3orq4t9ViGp2gaHYGXMg2NnqOPf+dW9&#10;durOXVY7pbCwwmAiLHx9MnrXLR31ter/AGfdwxpcIxaMRtwpPr6VHe6lqVpbNCtmqSFOclSGI6FS&#10;DjNKm5rYzblujpb22/tSzMM1vCkZkDxsGBKEdiP4a5fxl4dvIbi2k0nVZpo4IVMybtpz3+YYNN8K&#10;axfadqqWt8WuJrg+bGzn7o7rW7qtzdXJl/0cxzly8ewckEfdIrrhUb0ZrzNJaGXL44GnafLD4u1b&#10;UrrSp1GyzW3SYjaP4nPzduCDVa41LwrrHhK7jsbrUNUsXRpGdoDHcJkcADuQe/tVzxPoFpqPw9jl&#10;vrEMHl3I0XG1gOUPpjrWDot9aaN4SubeedoFhtXNoXtQPMbcGCnH481d1bzFOMWnd7HmlvPrmk+J&#10;LWO51Kaa2njURlW4T0Vh2YV6xrk+nz6/ZRT6mxv7RU8oeWGLBlyTXKW/i+TV/DkV1qXh8vO9z5hm&#10;ihCblzj5vp61ryXHhXWdSSa1s7l/JIU3ttuRwcY+c+gpTd+hlporWOjvNLsbrXodWszaWl9DCY5X&#10;lUgOeoUkcAmqPgie0tbiZ/EWmJMLy7ljiEc582MdlyDjp0zVq01CFIZdI1m3FsJh+6kAys2OjnHX&#10;jvSQi4t9KvbOOxtYlRgVkI2eaOMtt/w61i5NjU+V3K02hweF9fgEDTX2j3z791x9+Ik9MjA61t6n&#10;4juftEsN3oElzpwT95NEceXg4DYPT3qpqlprJ8MD+ytWtW067YA2twm9RjnCnqje5ptjarHGrtqB&#10;unPy3NszDJQ8YAHWp57rUKnqa8eq6bNFCzXSxxGNoyAyqykjgnPUGsbWms7qXztNvQiiMLKYVU8j&#10;1yK5PVtH+3eIbuO3mEMtsDthIOyb1ZSe/tW/aafpFtMoMV3FJLFmVYnUrnHBOelaPTqTT2vcwLO9&#10;mur/AMiVpWktyR5iR8KvQHcOK1Tc3YnFr5c7zhCQQTtZfUjuDRbpZaZqCSWsNx5UxLZYnnAIK+hw&#10;fWr1jf3M93BfRTEeX/owBHy/T603Zm6tZFS2nuLvy7bSbg2se7FyBx05r0KaYTW6aRZra3UcsGzc&#10;+QEf+8fWvOmnm0bUf7UFiLm1mfc8UUTBY3PBHXoa6G5u2iht1U29v9qOY4yxDr3Oce1O7iPSxBPo&#10;lvZWy6ebBX1SG4Ui5gZW85CecnPT2rD8ReG7XRbw3dn4h/sKyecloPL84hj2wfu81oeKNPtri5t7&#10;m4Yz2cCHckchhB93brmuYXQNN8dW15aRavM86OqGVZRJ5eDwGHce9WuZu9zrU5TjZblTxTrVtocF&#10;xpvieN9Stb2LfbNbFA5PY5B4q7aG11/4bz6r4fuFNxZ7fNt7hCzRlehOO3vXJaj8KNba6mW6nSFb&#10;aLbHIIzh8dMZ6g1e+HlvqXg+4lvLe/sbi6kjMdxpTztBcSp/eTcNrY9M10+zSWjCmmk3NnV6etj4&#10;q0i0t7NptJu2QecbOUJHKehyOh+lbHhTTIdKnnbQdRiW6t123FtIMSEZ5IU8Mp9ulco2pa5MkdhF&#10;4gtNLkuA8sDXFvs2t2U4HX3qhoHiG7tTC/iLStO1i7S44vo5iJYm6E8dj6ZrGSlY1jUVzrbyz0/X&#10;9ZS4gh0u4dW+e0mtXVj6gORtbvxW3oyeHNX0m/0ANHd2lj/qopMmS0buv97Z7flWk/iiSAWhs44o&#10;7OUr9oMv+qjJ6E45GT3rauNF02fVTq80MKXbRhTLbnbuA7k/xfjWbqNxNkko26HmttoeoWutGzms&#10;4jaXqbLG60ycuqN6SKecV0WjaHeaBpklhrMces6TnhSjLPbSHup5GKr6zqmoafqUseizR+bGwaCS&#10;RcITjlDj9PeuF1jxNrV9ealKk9ydRtoxM7wOVYgfwkdCOuKI1ZtWOStUkrKmj0nXtI0vVha31xfL&#10;DPbjZE5T5ig9e5xXmvjrwHY6lqtvfW66ci5/esIjG0wHt6modF8X2d1ewXDX0iSNhpDcoX+oYZ4z&#10;6iu6j8Q6dkTIUaJ8LJCQGV1PcA//AK6pTqU37xzRqT0kyhY6XoN7bWmnrYyXAgGVjvpGcREDtn6V&#10;Bpfia/WeXTbrwXbiJX/dGCRZBIoP3lA7itzTorZVm8jWJI442LSQXQEm0HkFSeQKsaRbSY8y3ubS&#10;7iU5TAwzH044NDkmjpVeLldnDW8NvaqsxiO/Pybo8gn2B4FYurv5sn2ey0vz72VixJfGB3OB/jXS&#10;2+uRS3jfaUExgTILyAYH4/0rn/EM1xcXEd3ahkYvyqfLuX8KiFXoZRd7lbQtOvI9fh+12rkBTtG0&#10;kZPevRH8C6Te6jb3upO7+WvmbC2CWHr2P0rnNH8QGzuIrXyVZ+SckcDHHNdlFrkf2RJLgKXUZMRG&#10;VYeh9aVSrJPYw9o4y0RTvPCOhX5eaS3VZJFIM0rcfUCofCvgOw0eQ3NvM4mlYOWJKn8uwroLjXp7&#10;+0iubeDTreLG0qkRBSqdhrkNrG25TczMSwkeQYHPTA5x9abrStymspuUddUad1YxfJHLcsjMuNyu&#10;SxPpWXf3v9lTNbLvZJcK7uwI+nt9az/EXiRLjUUeFmt+hZoxlF4rm9Y1NJJHSOSSYP0kdcbjTSVj&#10;OTvodRdQTapZ/PcCO2WQZRRlf94mtXTLKPzYUtYBdx8KTnapHeud0OxvGsYocmRpTnZG27dnpwK1&#10;31aLQbhbGO2+8AGYvkKfr2rFx1Kje3c171bmNvL8uCOHOQsHT/69cfr0sY1IDzseX8zlmxx6AdzW&#10;nNrm6dRDukDfNkLkCqmrLa3H7uS3wSQXBOS/vnt9KUampV7qzM+yurXUr8D7QYTGCF4yufStbWNS&#10;0jT7OJVY3M643pz8zelYt5Jpi30dvaWN5GgB3GNCWY+gA6CnaVozX9wLiQvFt5VGHIx6+pq/Z31u&#10;KFJ9WWNR+1TYvrhIrVdo8uBF5b/AVBLJcDThLGjtMWOQDgAduabqV1Z2DNbTvG0pYFpNhZ9v90Do&#10;Ks210t3ai3ijkwoPCnBPvSlHRXM+XllaRT07Vrq4u0NwDHFjbypAAHpWtG2n37spjLhMBmBwPp71&#10;U0ezjRTLfMkuwELDuOc9smljZ4YGhihiO35tyrwKzcUtUEopP3S7efbJLOe4hi+z28KbfMBxvbPb&#10;2rCubOSXSobi+s5BcKxaJZB8r+jkdce1blnqF0sMbtMoI+RQerH2FaUNzLcXMfmAxwbT5j4DMB3P&#10;PU1dOrYuM7dDkNAjmt795rpnnUIGkll+UL6Kq9q7lmW6gW4jaFY5QCgQ8qPp2/GuUk0eO91aSW3J&#10;+wwMFELv8zk9CfrW9prLZ2rXMMLSrH/rCIz5SHsN1TVjzO8QdnLQ2ryfTY7GC0khLOoyF6b2/wBo&#10;1a0yG3uYmNzcy72GUWL5VHuT6e1c3caxa3HlIqB5mPLjknPtUtzeOYUEkwSFeSFA7dhUxk4syqJn&#10;Wabo8cc7OsxmbIAOcZ7jjvS6pp16rrtl34bc6F8444yR/KstdSRI7VoWEULDLZYkr/8AXqxaa/Gs&#10;TSXFykUaErHCPvOfU/410xqIz13sQavBcx2q3X2qZ+wB4VT3AFcZrGuTR4s7hPLjGd8jHoPQV21p&#10;fNrdx5UrQxKp+UE9vXAqzq2gaBJBEzG3STdhMtnJ/vGt4tTCChLRnH+D/EP2exkt7C1lYEbQXUgk&#10;f3iO9aVxqWorCJUkjtU2/vpnI3qPRQeBWjJoUv2x5LFkUBAOwMoHJx6Csm5tmuZ0muYk+zxSc9cK&#10;c9yeCaap2JVJK9tjXtPEVvNALWzEjyMRvJ/ix0G49a3xq0d5bCyVV+UDfIBkBv7ue9cBqN1HDcmG&#10;G3J5OAg/X6VtadqAtNNhSRjENpypG0Rr/eqdU7GVnBqxr6xavFcQ3MMiS5UgIvbjFT6Eqw2h3AxO&#10;33lbrz2rlrLxPbLctHaxSyREbYsndk5+8T6V1+jstzpz3V7JFFIDhAWyz/Qe1clWgpHbTxevLIZe&#10;7mVghKcZBFZ2k3ckNoIjt3K7Mx7tz1NXby48mRmQZ+TBAqgI7b74DbsHoexrzatNxPQTUjRS832v&#10;kmLcsjEncuU/+tVUaZHFtEeFZm3F1HQA5/Ksm01JxJIrLtQHGM9SK2oryGezMUqsqlchTxmsac2t&#10;zRNp2KrWRS4eSFUKyk/OvG3PpTrW3aGVbiHfNKgO7nlge1a1tbyNpTxxlWKjcDjnHeqMMRtY3lEh&#10;yB/B1xWl3uX8SJLpS4SYJl4xncxyAB/OuY8U6tMzmC6mJUHzIo4gdrH6V1sSSNbKNm8qnG4Y/OuS&#10;1mxa61e1YwBsnYAOSqmnCbTJcE9zmp9XjtYlt/sduu8swcR/O+Rzu9auaalppOmvJaxxEXJEhYt8&#10;649q3ofCVzNrMEUljLHAhO/YuSo7Ek96w7jSbqTWp1WGR7ZGJ8wdNv16V1pNw3OeUbPcvwOzac3m&#10;KhLpkFj059O5rhtfvdQV7iwLN9nyrAgDcx9q77TbGKaNZPtUIRCQqueR9RWR4u09Fu4biFTvKnHH&#10;AwOfxrnpWUtS4xT90o2N5cQ2ELbBG2FTEfTbmt7Tfs94rSRBRMsuxwOq8fyrkLN5prDzF+YoSow3&#10;3sda6bSo5GaCGNVSNxuYngFvTNRJNNgk0x+oWEcOovKuP3p2kevH61neKr77LpqW8a5kwV3Y5Cni&#10;uga38+AyPnMT4PoD2ArO8WaXbk28k6/L8rMMYyPSog31NZe8jiY7rVrm/ddItZZ2gZAVI+8AvzfQ&#10;Zq9p1lr2paa0txd2cVxl4oo1bBtwe+B0wPWiw1y30t/KktyzXtzhWTqAD6/T+VSWWpXUF1ItnHLB&#10;IbmQRSyxfuyvcgdCa7qS02PMk/e91amNqui3V74ws7O9uzbQKgMl465MjKOEB7Z9a6nSNNvF1eWR&#10;jOgGQs6LwyAcqfX612lt/Z8mkxrq0yWurrAN8hjDNKT1UDkfjxWNqd7/AGXLZx29hKUd9jszE+cp&#10;H3sdgOK2dZSVjVwUo3sec39hHHeebHd3M0lwxkd06oemxfbHevPfGn9o6fcT2UdlMLppcu8sxlc9&#10;xj6V9Faz4fZJJdRuo4ILU26xw7SEYOwyPlHvXnWi2a6n4jgvrm2UXd1DNaxWjgjhV+/k1tSqR6id&#10;GLjc5O38ZLcXOg6QIIoTENs91ICZCSMYA7c12FzcCV7aS3YSXG5lSNvm3FRxt/CvPtc8MznxlbaP&#10;DmOeJjPK7Jyqp8zE/hnFb/hOa5n+KtjHHAX03T1kfYegVz98+/NOrCN7xM3hfZ6rY9P8O6Veaw9p&#10;qVujw3JjUKR1j7kE9Kb4s8O6pdWEtvNeJBpcl0xeWJwX2sAD+Ge9aWoQqkd/Z2MDwrEodtrkZ5/q&#10;KTwhrkeuWF9FdQrD9lVU2NyGXPBrijKzujpg3TSdhnhPwJp/hm4+2W9w88U9qwIjjMixEfws3c49&#10;KztQnttRmh0zR7C4WKTeV3rufpy7ei5roNM1OaDWRp99fLF5J/0aLqsgJ6DH581e1BreLW7fUVtQ&#10;sf2VyBEwDS7ThsKOfwrRyvqyJSUpaoj0C5M3ws+xqvlssgQSfdCsG27h6CuU8MeH30rxBK+qaj9r&#10;ZsiJg+VU+p969I0/TLK9sp1j1QG1fa6xImPLHfn+tVT4JtZ7FtShmtzNCXKKjZDqT/Ec9fSpS0aN&#10;IwUlZM5DxfD5cEGxIkglk2vlMBs9ScdaqLDNo9rETHDFOitCCEIXYx4UfnWT8UNQvNJ1i1mjmvUg&#10;wylYCvLjjkMCMVpaLNJqegTQG7Z711G6N2EjID3bHSmoNRVzlr0p05pdx9g7/wBpQXC6fp7yJ80k&#10;1uoOAvGxc/xdaqeOPEljomn28dtJeNPI22CPygu0E8hufmA7VBplrdWtkLeaZWjN1tEnQ7c8k+9R&#10;eN9MvFupNSsrW4mSOTcJ/LzEgHYZ/Cnyrm1IVKc9OpqaReapqM1tc6g8qWayCSeGFPL4x94gdfpW&#10;5ZavDLqT2RheS3nZo1kilEaonYH3rB8LXCyQibU9S2yXSlVUHj3PsK0Lfw+iO8trcSytC/mtFGQV&#10;de2BSlTszKMJW7M6OdpV0BTa6RcRxlisyRvuIQf8tOetctr3hLzNIvbfQ/t4vXZZplbMkkqscgZH&#10;HPeuu05ZphHp9xJ5czITl8oYyeVGO4Bx1pttaa81la2eoTSErc/vWSTYJAe5x29qI1ZQdjspXt5n&#10;K+Er6x02Bre6nvDq2fLFuqkxqBxlvQDpiuoW123FvdW0IeXyzhWXlAT1GOozVU6bDLLrXiFoX+2e&#10;b9nhgC7TtxjK+vvVNLtlsoLKS4NjIWHUkEt1wp9f0qq3vWaLs+hvWOpa3b3U0TTRG3XDRIsmGcZz&#10;lm+oPHSrt7azaldWuqaezxwyNvnhkcAMe4/PtVLR7a4iivvtP2S5nMe6FjyR6DPrUstvNIkltcMy&#10;Mrq3zNgZ6nkcVxqL5tTdJJaG+08I8t1kVBgpKka459T61n6k8D2+A8rKRtBAwaz4riOOJwzxm4R/&#10;7xxt9D2/Gqb6g6qAjZSRlyMZIAPb0pV/dSKiajOBZwhsLvIX8OhpZL18x2uEbaoVN2SCo7EVnXc6&#10;SJGpZvvb1B46UlvfQ2d4kvyySMmduRke/PWsVfcbaRu+Tc6hboYGUGyj2ysi/Moc/KpHtg1naLeL&#10;pt5PbXBKwqTgA9BnOcn+tXvDGoNa31zJ5ebeVkSYBvvd85NL4hs7VjLdW7DdckMozyR04rq0asTd&#10;dTAlQwTy/Zwqwlt67Tke340+R/tgtbALsZ2JkbB5PvWfp97ZLfyot8huLZjuRwdpUdF/Gr2oPLa/&#10;adUGyFYELojMMEN2HrWbpjciaeAG1uI2QtC0h5PGSBiqtte3enxq+2SWOPMiwfeRiBwSvfFLaa7K&#10;HWTUdNFzbQWxZkDkfMfunPX1q1o08Gr6DeyWkiQsseViA+aSVuxPYAcnFXRpy5kxtpr3jj5tQTVY&#10;FuI5IoZQr+ZCqkn04Xviq32qO18Oy6avmLbuyut1NwdwHKcdCa62y0vw7pWnf6ddyjUJQWEqn92h&#10;B9O+KmnvNDvZxHcLb27W0AkjmCd+m7YOCTXtQgktTzqlWnflPOzrwt7QTLcqfJHyBeWc/XtWJqd1&#10;e6gn2yaFmSbBSSN+VYd8dq9Wv/h/oWt2tzc28iWstvB5vzpnzTjOBg8HvXHfCvR1XXrv7cxlhsph&#10;mzkwEuI/oev0rRUYvUfs4qPNe6NaxutY8UaXaxrbjT4reMpJcJEF+0KR97cep7Gs2XRxFrCazZah&#10;bQ3umyJl1cqhGOQvY5HX0ran1zR7nxOdKa6XT9LkkLsg+VAB1VR0FZmv3+l6LeTWtmkVxbTDagTl&#10;dp6N9frV8jRyc3K2om5qGoa9DbR6pqWoQLBJEzReW+5HHUbcV5x4k8aNqscdn9hZW3nzXSfDOvAJ&#10;6cCl1DxdLpLGyWON7aFCEikyflPYegFcnY+LLGayntLzw+ZJpc+XNGQCDnv/ALNNU3bYmMbu/Keg&#10;WelodMnvv7E+RYPLTPzDbnk57+5q34YubVbnzIdPt7SyithEjKhVnlJ6uO5xWdp19rENpDBp91dW&#10;900I3x24LLHnoOQRjOOtXfBtlrGs6bLY3l8qapLcNHN5xBlYno2Ogx0zS5JWOm05Q2Ny6aO60SWK&#10;3WAz2vyugTG5iev4VwFhE+la9HYw3CG7c5QSg4GDyT+tepeCvDeo6drBuLmNpQrBV8w4GV7nueah&#10;vvh7dT682uzXds0jSOY0AK9TjBz1H0qPZ3Vma0vdvGTOi8JavHDYCS1maI/dm/h3N6n2rI8R3sum&#10;3st+9/JdCF2km3SEoSR1IqtfaJc6fY6hYyXn2e5MoIfHyFcjOP6VoXukWuoeH5bU+dm4BQfLyR1y&#10;T6k1EabSsYtScjLuPHGl3MsF1JeTvLNgGCK22RRHpliTz/WtfSbeG5vXvJNeljUZwifNuz/CFrz7&#10;/hC9Xh1iCaR5404aKNYwc46k1q6ZDfS+JIZY3mgsA5ad1HLkdRilKDRrLDSjax3Wqy6ZHDC2pWT3&#10;kY/1aTxgkk9MKOntUumazpXiDU0uDp9uVtY1hkEkW0kj7qjjr9K8y+KnjptIvEFvDKhVjJGZOqsR&#10;gAn9RXmkHxA1a6lTTre6eFrhlUPu/e9e7dgPX0qVSqNXJbqLY+r1uNPtZZ2QQwOxD3H2ZQCFHUDH&#10;Ttk1xeqaw0OqQ6u0wt7C9ZoY5m+ZhjkY9zXAalql1oPhorDdTzzXaNFeXEk24bepwfSvOrzxfqEm&#10;iW+n3Nw93a20paFw5/df3dtbRTZEpTe7ueheNfE15c6d9kuNBsoBJdOy30o+857PnnpXininWbnU&#10;3hhupEdbcNErJwCo7cdq7OPXtQ1Wy1DULmaO6sdgaWJYuQ+3aOOwFee60sW9ZYVITA7d+9ax7FKL&#10;sjIkmljm5kbYDwD6VsaZMsNt9qljLtnqpxtPbNZlxCsyh9xCgd/Wq63MzWvkhh5OdxXHU9jV8orH&#10;v+iSw6b8LNP1rXtQtpI9Vu3Gn2cq/Myxj53PfGcgVzb+OoY7rzdMt4bEAk4U7mPoWxXmPmzXMUD3&#10;U0kpQeXEjHIjT0HoCa7bwTZ2az21/rFj9qsfNCC3jb55m9OOlZShbcaa+0z2LRvGK+IjFZXlw8zy&#10;Wm64mIIYhV+6F+uBn3ruvC+oWOmaYk19ZeTbpGDkjDMcZ4x37e1eKDWtKi195/D6tbSQ/I0GAx29&#10;1J9BXb+HfF01xef2b5axKwxGxcO5YdTt7Ae9ct9bmfNFK0dj1OxuLfWNIgnD+VASWmDPhgD0AH+N&#10;c/r+g31vq5NrqTS2UyoQZlJRCfpzWdomuWtlcXOm3TFm2sv2mQfLn19zUY8bk3sNpc3n7qNW3mZA&#10;gAH3QMdSa05mNTt5mr4psbC1srfTpybWNkUtIuGeQeisfugmtGLwlbQ6WYNKWTT5WYKJjLuZVI6D&#10;0+teOfETxMreKIGZpB5KFRAXOHYjIJ9B/wDWrc8A/EB9QivtPvbvyoUiOxoomkdXxyOP5mtFqUpy&#10;todXJb6s00lpFeTt9lIjt0Zt4IHVmPbccnNbunzX8FrPZzW/lF9u9E+beR79/pTPD/iu7XRFtn0p&#10;kFyiqZBFklR1J7mt/UNQ4tv3iFlG5GRT8wHRQO1U4J7F8sWtiCOc6em+4HkkJhWC8bTxk+9U7zwn&#10;ZatKl1GI7e7MQCt5efkHJB9S3Srd1LDqEFvBrEKokznEe7O0D+JiOnFMi8QaS0ky6XI0qo/lM4yA&#10;FAwDz61hrFjfuaoxZ/C7WbNqN8nls6eWqxnEa7ezDv161x0fiKy0W3XQb5ljtYkYm7QgxKSxIX5f&#10;4RnpXqmq6w8MEiXVqmoLFGojTPCr+HVjmvOLm6j1WCPT7fTkuRbyiVIIovmCg5IY45PtSlJDi3UP&#10;PNW0DxRLol5rugXlvLY/ayXu47gfveP4UH8I9fwrQ+EHma8l9PrGr6bp8sFwUla4kxJMCvYHrina&#10;1p9lda5ql3ptvJptt/rJbfzdi+cRzEiZwB6kdM1T0Xxho2i6zJb3+g6N5TsrcRnzIQOiBsnP403L&#10;nWiJqVIw6al3xBr9j4W1GGw8PRXt5cSAq80sO195PVSv3uOlei6fqdlqfgxbjUftlvc2DfP5akGd&#10;T1Vl7Y5rhNU8d6DqEg1C00maymil3b1X5EcdGA6/j0rVbxlp/wDZMZ1rTpLfVLpw0dyjmIGMjguh&#10;+9uz2rCpBJ7HO5aXadzrNJ1SybXPsOk3ERTZvZWPBY/dIB71p6TNJbx6hp+qG3iMr+ZbPuwsuD93&#10;8z+leV3r7Phze6laMV1ApifyVwVGfkCnux74rY0PWNN16PSLUzTLfpGhEX3Q745Vyfut/OoppJ6i&#10;5pLqdnqOjWuoxp5dpaTXUQKmRQAC/bGfT865DS7/AMR6T4ln0u4ilvIo/kl8mMyeUOxJFd/4q1C3&#10;vNES2s9Ph8uKPfP5x+/Kv8PHXHTNc/4bOlX8csk2j6hpN6mH2NdcSBug29SufxpTsbRqxkveNPXJ&#10;JoQl7Y2i3E8i7P3jqCqEfez/AAEH0qrqmsXtt9la/jKtE8cbtb4O4H7o3e9Qap4vsYNTg8Pm3u0v&#10;RKFlaSEeSEx94H0/WuH8W+LLPSpLuNb2KQwXCAxqp2XsQ5YjPQj296hRbZjKR6qNXsZrWW6kAtmt&#10;pFDrJ1jYHjb65pl1c2Es6zXc5M8pGSifIM/xN7+9eUf8LU0HUI5re3Um7ubhAkQlAi2EYO7dzu/H&#10;tW9a6rDFvluEAspYfJcovK45Un19eKJXViVVcXozuJbWzgbTUhsba7htrhiqE5wrNwwPXPUVz+r+&#10;G7TT9QvLy0sJgI3aRw5YSJk8/wC8Kpx6rZ30E9vH4ktUdwnkpDnKDu249OfyrRsfFz/aX0LW7mJY&#10;7iNWWYBpXkBO3IbocdxTc2jenWlpdnDfFaxNxoV5b2MYksrmNRCZYQxQDB+Ujoc1yPw403xBa4k1&#10;LTUl022hzHDt8vzsn7yn+I98n0r6E8XTW+l6nDFqHh9Tp0CxiR41LJKP73H3SVrEZ5Lx1t7SOSWx&#10;3ttO5Q8Sk5QY+lXGtZctjo9pTS21OLtNZitfFFnEdMmtrdpE824Mu1PLHYe+a09c8Tw6RrbjRprW&#10;/tw+2ZmG5/m6tz29/asb4k27aBYCS4055PtNwPLYSgvu6Y2+wpLnT/s2jJNZWNtqDouJv3Db33Dj&#10;zOcYX29KqKui0uZXM7x9dX10lnPaRyTxsQGaNuDGe5I61e8KeLpW1Kx01NGsJBawODMJDlVDcM47&#10;HB61R8KalfT2Mum3M0enLJAYyS/7plBwuF6qRTY9HbRYpbyN5bq6mb7NcuV2wE+iP3GOvpW3KuUm&#10;MEaXxL8S2On3Vzpn2Eww3Mazpc+UJC2T82D2z61D4c1jUpW02HT4Lx7KRXG4qAzSYypI65x6da1P&#10;DvhfT7mwnGpwxT+bbkT+ZJvEJyVAXB9MGqOlR3XhIWGnzXcVxO7742bPmhR90hhxj261KstioRil&#10;q7s0LrXG07X0lv7eG0LWQSSKX5QXOfmB9RxxWR4q8Thrmygtr7UPOkB3LG37uRMfeB7nI6V1njOD&#10;S/GS6da3Nq7TwzpjZHtRlA5U+p75qPxZ4G0u/lfSdNlWG4tmjS3mRRgjGWyD0OPzIq1TpvUagpdb&#10;HAjxldPBdWdnqb2McaG4a6kYB3boY1+o7VnXniix1nTY9P1iIvfqpiW5kbJwemfwrpvEfwx0W50Y&#10;T6RO/nWweK8trlQuZP70ffnrXmtx4T1m2uXs7xTHIsIeOR2ADAj5SfT603TgloxTo3d4s5S+srp2&#10;ltYywjgc/KeDx3P4Vs+F7vTLHTpFvrSW4nkUxoFk24B6MMfyqPUb+7tZ1N9MI5fLVJfIZR5jAYOe&#10;vtz3rHub+OKzmEinzJyBGw7eprVapHNK0W7Hp/w31KC61e4sfJNpDHEZI5N/Rh2J9x2roNPVrrXT&#10;aae8Qvd/mCOJtzSHHPHcY/KvI/BmoW8et2LvJMrGQLKFc4cd+lWodW8Sy+M1vvDTXEM6ylwYFJIA&#10;+XJ/Csp0W5aGkZPSyPffCsixWt3psaw2t3bss8UTINs4J+dW/DkVcstQ+z6lPp6SSMbeFpjC4B81&#10;X6cHoRXkmmeJtS0+/ls9bsIL6S4lB+1Fv3gI/uMDx9DXoEkr6hLomoacJLeaWYJNcSoGKjsHHcdv&#10;aseR81mVZy6HWQXVnd2FyksZjlkKtEIYvMJcfw57YHJqxFHprSW8a6XZ3ssw24nXLIf73saymuNQ&#10;+3xSXuF8mdgZI8L5Sgfw49ffNJeTx2StfaYyiRGJdzOrCTPcKOQf0pSMpNozddsbzW9O1XQr3T7i&#10;6uIUaGxfcF5A+UE9OK8ds/DuradqGnrqNhcwQAmJpMYWSQfeAbp+Ne2aBq2o6vqG2G4t5BuCzJ/A&#10;X67c+tQ232fV9BlgYCG2+3vIsk7cxSFsNtH4YrWNXlVmh06ihuJElrNLHJHrN0LCz2EadJcbkHGf&#10;3Z7nNc94l1nTJ/EMF4iXXmSzKUnIVmQgYwy45Bq40Vjot/8AZ5Y7iW1maV4JkAGHAOM/QVz4vbO3&#10;0y4vryFE34RMsM9fvqf6is7ak1Je8nfQ7PU7eW8utGv0ujp8cL7blyhVpA3HGaz/AB5oJsdPe9j1&#10;QXtrdZwiqS0RH9/3xS+E/EVv4j3WuqapssYVH2cT480EfzrpY4NPudOvP7Gc3P2dW8xJX2p054PP&#10;4VN2nYqUk0cXol5rken2psLi0jgS34URAyMvuT0+laum+ImmWzufscKXn+q818CGZSe49fY153ZH&#10;XrR30+eR4Jp5P9GjK4DKew9Kj16PVLWRNQhkInVi/wBgRCyEjrtPTiidNthyt62Oy8ZXWo6fFfza&#10;barFKbgeakarwrDhsjqK2NL1jT4fC8V091fXk86qzsOiDHIz2Nct4eRvF/hZ5rfU4be9LFbu3HSQ&#10;AcMM+ntWT4YhuYTcK91Gba1bGwAkSnuG9DSdH3fMlU2rpnrulXVlC9vfzrbSQ2pDJuIDDPVWHVqn&#10;m1Pw3Pc3cH2WOe4ulBtm8gqqDuv+FeaJrdm2tLb3V18u1H8pWBVgDzg+1bc3iXTW8RRadp1rFJcb&#10;wI7rafu9TWMOaOjBXdkmXvEMJlu829+pVEVgjKCyEcEA9a2NCMjSh1vQ6xRgpIR1HocVn+OYbSys&#10;vs1jI6zSR73dos5Ht+PFNsNauNM0PyLe2SKC8jxNLgExYH8J6g1omVGOjF8R6xpmhaWupNcCBpZv&#10;LeGQl0cdiP6n0rE8TeHNe12zjPh4288FxE0620ZDqR/dUnBGPSukk0e31jRL6wmtZJE8km1KsDIx&#10;K8H0614XoHjLVvDPiVbTVTcrFbSGNoxjdH22kDtVU/eehirqR6lplpfal4Pih1SMWt9Aos5YJf3Y&#10;TH8fvn9cVX8D+HvEHhnT7iSCdilzO7MkJDEpjG/HcV0Oi+LNFvoQ1xqw+zThmtbiWHeismD5bnqD&#10;6E8VBonijSY5dRnjiGPOUBZThY1PVowegJ4/GtFdplt6t23J4NUkTS1srq1847WWRpE+dVzwwHas&#10;O4is3kuootQcXSxghzkjYfQ5/St7w7c3mo67fJtG2FvMgBX5dpHTnnFalroGhRzajN5bC5uY/mCn&#10;Ea5Hoe30rKXLFXZSppq5wd9MdO05Db38cixgA4B8yTnuncj1rUtvEWkBLORrEqrRZ8yUESM27HGP&#10;eqniawFl4/gCQxRWv2dGtnAyGZR8wOOnXv2ravdDv7zQrO70eSCSNpyXhdgoz1OGPQ1xVK0ItISo&#10;tx5jjviXrE0k7afo87meMm7uxhSYou7qe/8AOqHgq4uYtbaKbznhuFJ3vliMD5SPTJqXxLcWN9rZ&#10;tfsb2+oCMwyC9VQAo6BWByT+lW/DVnJNbwyyXH2cIf3MrNjzAP4fdT2PrmuyMk4EUKSSbaOi8+ez&#10;tori+t5HhWQ/KMlBn+8KamuXEV3arDHOzSS/Ku3KsB0574/Oo1NrHMzzP5Vu77S5bcFc9On6V2a3&#10;NncaZDGUYNDIoDEkDOOcehpJrqaWi9zntSuri3laaLfOkvzOkyGNN/oQeMe4qpYY1GZ7u5aG2jPM&#10;MpbMcZ7gntWxff2tYX1tbPslLliDtG9kI46/zpt1ZrJbzQKEt0bl1z2/vY9aHuJNJGn4Ukk0iJ7m&#10;KOzu5JflZZP3sUqn6/zrLi0Kw0nV7xZNL+wXWoqbhzEu1ARzlcVZ8HNZ6c/2We6D71KhmyVz2461&#10;Nq8FnNqcD6ffDdbxyeYem4kdvqatTsjelUSl6lTU28TeHRHqCCSexkG0TfaAUjfsHU8kH1rkfiRN&#10;bT+HYtWutDkg1m2YPE8UqtFknqc8lT6jpWl4t8Sw3muWmiSX0kMjxZktzbEhuMcnOKzLywu7DWbe&#10;LXBpvijw7crsFo+UntfXy+5+ma1g+pai53tsVdbt/FOoeBLbUL+xLwBRIsyKJIz6Z28isLTtHnll&#10;Nnpl3pkbyKHmCylIgD/eJHY1a1fS/E3gy/uJtBn1Kz8OTjfGguPNQJ9Mnp7gGnRw+Jr5k/sqWa4a&#10;7AU3HlphSfcHcTXXGLa0Gk+e9joNasNa0+20fU7Ufbbm2DJN9jmEiMg5xjofxFdF4Z1+68U6cb7S&#10;dbt7e3iby7uyuEPm27duR/CTxWboWg64/hu4s/E08cjWLrJBdQo0Mox1z6kVp2SldQ+1aXp9ra6t&#10;FGTcvFgJqUHfCjjeB2rikkrm6k03FmjcR3NjPHBeQWkmn3DAzBEw8b/30Pp7VS8S+DpLDxB/wkWl&#10;tFPBd2/ltwQNw9a6DUo7DWtAWKK0mTf1dlYFSex/usD+dR+BTqem6fN4d17M4M+IbpX3DBB27q5p&#10;ya95Che7TPE9U8Cx23jCx1S3inj0e/JMscI3+TMv3l9h3Fd7DoltCluosmvodwMUi5QnnuOxHpXZ&#10;Xli0VqbeRWZJXDAx8eSw7+4qidFnWK1Rtd35f964HO36cZxWzquokjK8YxscR4s0O3uvEMluks0M&#10;zKsixwpuZiBggj1q0k2oaPJZj7TcMG25j2bQR6H3p3xL0vXbOVNU0/UIHggUiSTzAhI+p6UtlY+K&#10;NQ0vRtV0fywkgPmlplYsvoAf5im4S5NTGmnJ6dznHhEkjXy2WQvCb16/hXOa9r89urxx2sCSdp5S&#10;cqP9gCvQPGmv2MIEMAikLpgsP5n0rxbxFPdT6vGYzkbgNx9M1dKnFu47pq7Ol8OR3t9L50flhm+d&#10;vPU7sjuQOa2pLjV3tnVvnQkqrcDJ74rMsLqO1spZYLpRMwyzq2T06VTtry6kG6Ngx6Es3SlUl5GE&#10;e7NfTNffS4njvNQkiTbnauME+564xVez8VW8lxzcIIGbC7/lTnv7n0rgPFN1tnKSDc+TvAPFc+NZ&#10;vLeUOsgJVSqhhuAH0NdEKCnEicZR2PYtT8QwtBLZ6fDK2T95chSfU1FaalqMVi9zcqFYgRwhG4Az&#10;1I61yeneLvL0BSHjFyV2vGI9q49Se9a+h+ImuraOQ7vtIPyhFH4fWsnCUFsTGWi5kdJoN/qVhPHe&#10;m581QrBotxUc9+Ktf279uufsZshJezncBnJVB7Z4rlPtOs3F1cyXEfAIOQuN3+FT6Fex2uqNBaXH&#10;2Sa4XZLO6jIHcKan2fVm1uX3jtYtVkt821tLmUL8ylRxVmDVpXnRlUM6kfRTVK002xRFmjuVkkYA&#10;hR/rGx3I/wAanu51iEXlWq2rq3Lhtxb6joP1rkcE3dG/JdXNW1vrGz1JnmaeaebCZicqOevzfT0r&#10;r7e904aVONPjt5Gz88ikv5KDrlu1ecp9t1a93MsszIpO8qXI9+OgrT8O3Qa3OneZAI97MQzbVPux&#10;Hp2FXdmM24+9cNZjudQk/wBBht7e3jbPmqo3uex55NV476WzQW8KoCTlyV5J9z3+ldfo+j6feDK6&#10;j5k2DgAjYPc+lZ3ijQ9O0y1e5l1A3EmcCONdzN9O34mt4+8rMqE41epQGqD+zCohinc/6yQjAB9K&#10;zIG1B7UbYpXSWTgjj/8AUKqaTaarqDsqaddQab5mS0py5HpnoM12utQSW9gj+TFE4j+S3ibcQpHT&#10;6471Do2diOVRkoso6ClrBKsPlme8X+JuFPHQZ6U/WtVMzG2tYo/MA+eReUX+nFcsGuHhme5tbto3&#10;z5ZSIlMjtWf/AG1ObWPT2mkFskgaSBfly+OM+v0qPYS5tEbSVlc6w2oSSKWLNwCnBPQMev1pmoxa&#10;7GY2mQJYkZETscN9FHH41m6L4ke3Ceb9nDAYiiU7mA9PY1t6Y1zdXXn3UrXVy+GI52RjsPTOKOVx&#10;epg5W1sWdEvLVrJbV4kiZm5lCDcB6etRa9pl40cSwLLNIz71RMcKKmudPtx51yLxXkHzMidF+tJp&#10;90ziRmuPKUDbvPrjoKmV07jjPr0L1izWtsFuo08x1wzNn5RWrFos+oWIMHkLHH8rSFvmx+NY8c0E&#10;lpHIZe3LDn9asyXW6KK1t2Lh8sFzlmOe9EZamS5k9Da8P+HbOxJY3O6QsC/lngj3br+FdNdjQ7iD&#10;9zGm1T8rsuAWx1x1OK41dL1FUa6SaV3VQWRG+Rfr61ahjuJIhLcWKs/dxJkj6LXTGVlczfNe50SW&#10;cUVrMtpcwYwN0zLuO4jt71Xh03UJFkuLgwLaW4+RMfM5I7j9azdPs7opcXt9K0cf/LKA5IGBwT61&#10;z9/ea3EIma5DRZJcIeF+p9cVrzsaU+iNaSzjuZg0kccTj7qonDemar6zDGtn51+QIXcAg9ZD/dA9&#10;K0NOvmeyFxIDcStkjI2r7Z9BV2fThcaRLeSyQiWQFWiByEXv83v6CiLvuEXeWuh5d9vN1rCw6Gis&#10;ASZpuiIv91a7XQZLq6ZYbSJdyttM0xxvx149KzLSxstF0W5u1tSplfKSNwMetXoNRtE0+1j0w+Rd&#10;yDdNK3HX0rOcdbkziuY3vIjkujbmdpJOsjMNqD6VZnsoHcQ28glKLhmHArhJ9Q1KKfa2Zcvgup6n&#10;1zXYaLqNu1gqyzKsg+UoozuPvWVSKlozWFadKSvsY11btDc7mi2JHyWPXNadv81vG6KomB4HqKt3&#10;trDNLN/pG7aAcsc7m9BTdORjswAJAP1/wrzMRR5D0oVYz1RdVtRgiaRX3SMcKFXt6Y/rU1uqgtNc&#10;QnzjgjFVrlLq73RqskZUgloyePQ//WqpNcXlis0bXTXMgxl35Iz0wKyjojSemxrHdLM0gDhSPukc&#10;Cs7U4BapLcov+k4ygH8qrafrupyXvlpGGEIyzsnUGrE99JeXTeYF3rwqkc/hik11Fz33MjS9SuZr&#10;LbdXztcncShOAB6Y71hpfXcdz5F1yFmMiqBtVh7+tXLy1jtb55I2kWUOc56jPPWlP2abVCpuFdgo&#10;4BzsNaRbb0Jly2Kmjm1sbsi6w88pJUZ4UZ449a0tSS3uY2im+Xr846gH2qnJBZtfx3Uv7wofLG04&#10;G73FWLy8hjmBijLMR98H5fw9aze9wXuu6OYg0eKCKaKJi6CUlyD6/wBK6TRrUyRxnaAqfKuev5VT&#10;NrtMjxeY0a9Y+gJ7nNW7f95Dm3lDP1ZAegolds1lJNk9tfws7WgwQzbs9sg1P4ptRcaPIVIDQqcA&#10;j1FZGjQyLdttTcA+Cx9TXQa0vkreKRvjFsvJHUjr+FSrphTu2eQy2jJbwSSRySeSxnVgOUI4PtWf&#10;qeqeIJ/CUcMOwW1wB87csp3fw/3feuvt9RQ6fdWUkKpBJH8jn7yk+1anhux0dtCto7WzjdoYhiQr&#10;1XPJP413QqcsdTDli5WZNo8IZ2kzvuHihhCMD8uB97J9c1z3xAv9anZYLaeT7VDEywYHAh3Ybkfp&#10;XQzNDFLFdSNIZppghRTxs/xpusWTR3ZaaTy5H+Vgh4ZeoU+3tWEZ2d2aRhGzRW0+axszaw38kspa&#10;NXi2H52KjOSW4xnqaxfEbQW3ihPEMzJaw2xjIdOiOx+YY9SMVu3ttDNd2VwYSpNu0XznJxn7uOxP&#10;rS23h2fWLdbK4s8BfLmcH7pkU/Kp9RjFaRvbQUIqKfYxtS0W2j8SzXAzLcapG6CQtgJGVyTk+uao&#10;ab4fm05ri4RXia5gjX5OsiqwBH5V6PrXhn7dfWjTCPyYRun2nBJxjaPaupstL0sac9zOqiKL+KTk&#10;/lXXShLqTOvTUdTkoHa+1dXGVs5ITECR95/U1j6LpTWOuTWcMOTdAo+5ckBTxj2Jr0iy0/T7i4SO&#10;zliKOwZgOD9TTtat5IbtmtEtYjtwXxuOP6GmqCIVePK4o8/13wneQ3kMr2skrrIrFYn+4B1z6mr0&#10;+j6jo+py6nYFZ5biExbWBzGrdQPU10xa8k3LbuFDnljyT7j3qjLqjW0r28y+YQMK5Pcdc1tyJmLq&#10;vexF4O0mPQZZ7i81BrozLgwluIznp9K6bTrNcNLvjht5G3RwAcBfr3rz691ZrW0mSMwIm4ySM/Jz&#10;1qPQ/FX2mB5728ZDIdiIF6/T0qHDW9jKVaS1RteIfDUOuaj8y2627Fiy43EHsRU+heHLXTQ9tZr5&#10;RucRyMsajeAfXtVC1upYNPmvYbpnZRxHg5PvmpdG1XUby0e7gXK9CZTg+4UVolokaTxFSaRneK/C&#10;cAvLXdqnlRQs2SkYBcE96uaWj+S1rbsZwBiQHJQD6dMmsyxg1C/vp/tyssW/cfNB+UZ6D1rR1LxB&#10;DY3ken2DxRF28vapHA6cepqpUrq4Sqzvrualp4a00xwTz2tvBKoYRnO3Oe23ofXNT+H9LksbqSdT&#10;Ase0x7kAHynvVKOLUJ7iO2uC0sjESLGoywA7Mewpbi8bT7qaOVWcyHj057CplSbRPNLcvWul2E9z&#10;LbpK8gdfn3PuIYHIIar95G8Vo9s84kvNuHEb9D257cVjl4fOWG2DIQMSFD0JHrUT3K6Wj2qQyu8x&#10;DBmPBI96wnQuUqktypbWt1/wkUUmrawqafAu9IYu7HuR3OO5q3rNvZ3V6J7ZAlgvEbOMFvpmrUcd&#10;ozQ3M1urTPHtLsM55purQs+BwYY8ELjjNZShNaI1jNX0K1ks9tJJMkkXmAHYgXPPvUGsWMuqXtmE&#10;k/cK4kkXJAk45BqO7vZBb+ZtkEwfcUwMFf8AGiGeaa2e8VH2rIC/OBjocVxVIzUrnXHRDdS8yzhu&#10;LSN1aOWRPL4zswemfSqerswvLVgSWMuCBxkd81pS23nuW8tUVV+VR0ArHvot9zHLDgkDBIPeod5b&#10;hdEGvvIiLkbWZWVMN0FR6UWluTcAb5IIyDGcEt6/rVfXb6HFuJJIwi8/IOAWOD+VRWlxcQakLaMo&#10;sjPuEgOQwxj8PWtvZ6Izvdl4atMqPJuaMSbsIePmH8JHamw+JrhrC2tn2pHuEKyA8wgnrnuOau6L&#10;4ebWIba2CmUzOzS3DP8AKv8As4/vd617v4eRLpdzcJeL+56BwFYrnGQK9KlhE9SJSgnqyTV9P0zQ&#10;tPs2Nws6zI0jysgUSqOSQRyRn1rFubSTV7C12wGTyXD4GcEE5UY+ldha6BYy6BY6fdTCKO0iPMnL&#10;tznior/UrDR4vLukIzB/ozMM+YOxOO9a/V03qZ1MTG292c9Y6tb2Yu1kiSJbhwpyu5kzxs+h9a0r&#10;XS7KxtzDHKxv5I2aFg2yLnpx1zj1rhLbVrq61tNK1CSx06B3Mkklw4SKKMcli3Y46DuatjxpbyNf&#10;HwmVv4rST7Ol3LBtJVv4snt1Arb2XKcTrTucx4zv9UtXXSXFxcPK4UNKAEXJxkn0+td14G8BXVq1&#10;rrWqarYTHyyq2crk4x0yPT271znjbx/Zt4ae2tNNiv8AUeBDN5g2QHu5XHzfnjNc3B4h8T272rTX&#10;4Z3USsFcBY1xwOOjVvFtrYPae7emvvPei1tp1wboTJL9pYRiNVwsbY9B2FX5ND8NKp+zRRPdOPnX&#10;qZCfvNntXA+CNSjtEgkvL1byTed437vLz0wx/WuuMbXs8lwxkgypKTKwVQvfjuamLaJjOfc5D4h+&#10;CNNnZ7pHSKSEgo6gBSuPQc5rJ8B+H2a31g6rbQxO8CtZrMeXPTPHQ47V240eGPxHI95cStbNCfIg&#10;X5eSOGJ7/SrE1hbtYRFtNktrTzGkXKYUnufWtHUdrM1cnbXc4zQ/hfptx4je41mZLmwaAIVilO9Z&#10;CPvEHsKd4R+FVmt5drcG0FvDdEh3X5lUfdII6iu6tYoGb7Rp+GdDsZT3jPX61zuuX+tajem00Ozi&#10;t44pceYzfOCPQVSrScbIFiKm0TY0/wAK2Oj3N5Ol49yGj2zwkD589MAfd7Vf0640PT76JZtPgtpS&#10;4jadYwS74yM/WuZW9u7e9kjvIham5iD+c5O18HBK+uK0tQ1G3sxbWsenS3MDHzmuUGSwA4dh/hWP&#10;tG3qZSqVHuJP4ng1DUrqGLfBFZM271bHJNXW1q41GayuEty1tMgMZGDtAHf3rmPtENql3ecbZgUK&#10;suD7fSprK08T3ditxbqbGFkKxys4VDx1A7ipsyIxuzu7ubTZJYfPkWSUIG2bfug+3c1YXyYrCWYQ&#10;KrKu6JXbseK8ym1xtNltpDDHK6ELNcHnHqa6XxLrMd9pyR2Mn28vErIYeAn1/GhN9ROTVo3N63t5&#10;L6R1tkWONY/LkmA+YFhyAP61ktpVppMitEGkaJuBjIH1z0rR8I3k9poEMzSm7uGG64EUZbDD+Ef1&#10;NXri/wBJuNNi2r5XnyMGJXJDehHoKtSTWpoqzjpc43xJ4P8AD/ii/wBuoeddSfdAiCgAkfxHvXjG&#10;vfCi1sry4a3uvLW2aVbhsZwB93affivoG60tVeFbG6MY3AOoPMg7saTUdNtptNuYbjYizDYflDH2&#10;+laRqWVjohXlazeh8Pa9f6h58mnrdTNbRnBUOdrH1x0rX0eC3udCMctnMJshpLkvhEjzgkKOTXq/&#10;xe+F2i+G7OPVo7l5o5mbI3fMABy59s9q8x0a51SNlj02H7VGiiNGaHHy9R+HtVuN/hNfZreGpq6T&#10;q2k+Hba9s5YBOr2zNbAgli56MwHX6HpWFrC6Hc2+nSRSTIWQLcgIMKx6ke2a7JPhzrV6lprksDRm&#10;4LyM00eFkcfwjFejeC/Ang+68LCPXba7hvWLKZsjJPYhfQGqjTit2VZQ1mz5t1rQrywvXsW5ZRuw&#10;CDwenTis8aaYsI+WcnAVex9K+mD8L9BtNVB1vUHkO0CK2tITuYerHt/9euu8NfCvwddTSXd3pPn2&#10;ln8yIX2ngcK397nmt4qHVh+57nx9qlpc6faLNNGY1JKpn+Ijrj6Vmfb5o7eMG4cjLOqhuFPqa+hP&#10;ix8I74RQ3GkI96m13kZFxFCWbKxxr3AHU+teH6n4T1WGZ4RaysYz8+Fzt+tKVFPYieH5tY6oydN1&#10;S6trsTWczRScgsPfrXQ6Hrd9Y3qzrO7Tlvv7iCSfX1rnYbF0uJY5AU2cNkdD6U/7VtkAhYr5YwCO&#10;9c0qVuhhKnbc9z8Pz6/LAJtZDtArGUyTOAFQdlx1NVtT8Z6XNompmWGJr43H+jKo4CjoS3YYFeT2&#10;utaoqCE3MrRFWHlFyQc+1U03LG+6T5dvQVkqeouV+ht32v6trkt7fXkm8PIgdxgYI4A/Kun8DeIL&#10;fwxeCSOZpri4wp8k5GPT61xGg2NxcXsCpGu0/MT2/GtyRNJ0mGS4kn8zUGYrFHsO1AD98n+lW42L&#10;srWPoHwP4maXUtRvdVDRxpsEUQkwiIOtel2XiPT9VuEXy1gtCu1S/T1JB6mvk/QfFD/2ppdzcW6z&#10;Bcjy8ZVgDxkdxnmvbtO8b2OswfZpreNo0j2vMAI33Z521N2tCHZWPU5l0m9uM2kcrxbej9dv+PtU&#10;Nx4a0SNg8Pm27udxhjf5WAHBPvntXJ2fiDT0mtzZyXUTeaYUMj/LnvwKuXup3h1KzEl5EskAZxx8&#10;pVuNvPFZSTWo1VnsmbOl6ZAjzQR3E7quJZpZQFxn09qvTW9rb2EUelm2t7gXAkSRU+6cH5j6/SsD&#10;UIbnV7QXFoXZrcZQg5B9QcfyrGv9cu7JIbKxtI1uHIaWQvlQf7oz7VjO5opTa0Ob8W+Cr3UtM1vU&#10;LiZ5LxJDLAoUbJRnJyOxA7V5bp9jbrqekW+qaO6XE0qxMZBlXBbO4j1/pX1HpV9a3lhHBIgEk4Mk&#10;wHVgeAa8+Hw+j03xVDqkdxd3Usc3nRRGPKISf4iapVFy2FFKbvsbtroOg6zfX2g6Zotvp0SosDzE&#10;ZUkDcSD2HauN1W003xRp3lvcOV0y68gypz+7z8uCfTBr1JXmsNN1K4nsyLq8YJaQQKCrrnDMSOOa&#10;5a98JW2nXV1c6DePbaewjNwt0ANgzhht9cmsJTst9SUnKVrnHSeD7qDQ9Ym0LU5LgW0/mBtuVKMv&#10;y9e/WuZ1jwt4h0/SxLCkl+80a3P2mNWGzHO1gcYxXvNlbTfZryLzraXzyiww28ZyI8fKzHueKiSF&#10;p7RrWQyTK/ymRX+XK/eH1IpRq9yp6OzRwHgjVJNQklvNXjax8+ziW3G3KMxB+bHY8Cr+rTHT9Vim&#10;Rb27doiwKqG2PjDcdgBWtp+mCxsLu3gaO4g8t/JYAERp/CMnuK5fwRqlzeG5026WaG9lDxpJEQ3G&#10;Dkt68VPLznLJK/u7E9xqM11qFjqkelm8+0hYUkuziMKvByB0rB8faBbXGg+JNWu7O2t7618uTTol&#10;YnC9GwR65ziuh0zw1NF4Wi024vkiu47guEmbAeMnjB/hNWrixu7bT4V/0aCSSUblkAk3j/6/8qF7&#10;ktC+ZpWTPl+xtJrqWGS3j2Xiz8oTyzdVOPau/wDEF/4gsvC9rpUmjz/bL6YzTStynlDp5ZU9c5zX&#10;tWnfCXw4+lz6/qkzx6hPOzQtZ4ZFx/snqaxtZ029sbu6uNGYyfZLeJAxUAxl2y3HY+tdFSrB20Nq&#10;kaSSV7nHfDqxvrfwzqDatb5t2bdFA6kMSOSpftmrunRX8rz6xfNFB5M5a1mCFmMWMNGAPl+hwD3r&#10;c1HS9TvNGuYdP1S7dsjzfIjLJuPX39elYVpp+vSWdxoHhvfLBBJ5t490MNC/9zdnofxrHV7EuDk7&#10;xR6H4d1WS5tPnhvGgGNhkTL4HQHPX61LoUFvZ6vfQrY3PlNbtcfa0f52YHnbngY9Kr6LHr1vHGqx&#10;QWoWHbEsb7mfA+YH8f0q5p0l/d+E7lLcpZao75lkWEZhJPyqwHr3rCcWiEnFkWnTz65qkMd5Zi8a&#10;KJ7iOV1DlY+QMZ/ix+VSJ4ftdW0+1Gj3U9vc2uZZ7dj87pk/ePQ1mXMcdm8Kabq0dpfadbqbqJUO&#10;ZAfvANn5eK2CHTQzqkMczrHGdimXBdi2AD/P6Cs1zLY0p1HFaHO6d8P9Fm1S5u5nnhu5TuhEpyqc&#10;5wcHJBruLnwjZapJ/wAS77VbSRxqQpuC8KuV/uNxgnI9ax7qO+t9M0+8mhKXbMfOPXCevuBxW/pN&#10;+g0qSDyxaS3NsoEglzvlU5DAehrWOIlsy/aycdzwSbRfEx1DVr+y36W9rOI5EYlfNG7HCngjvXf6&#10;RaWt20N79hCXcVn5FxFLjCTbsZQ5xhuPyrrbvV7q2gkmu7D7RkGS4VRuEij696w7650268JzNHpc&#10;9tZs5ntpUGdzHnnuQOntWscQuwOupK0Y6nJ+Jh4q0W4la60i9hEEyBXVcojD1I4GR39K3tH8ZXl4&#10;lzI2hRQ3yARyxykhnJ+6y55/Oui8PeKE1y2uo7me5jtYYFinhuZCpbIwHyOo7Zrkr/VLO2XUdSuL&#10;ue8keSOCzupo97QGPhVOMblx3odXTYbkktU0zoby0W1BlcrcyXjN80eWXcBnDZHGDxXmPj3XLrXz&#10;NqdxZxwXAK28v7raFRDldo+lek+FfEeq29tEJIPPRX8tvL24kBPLeoFbOveGtN1K6ilvNPWLSr+Y&#10;qXXhkk55yOn0qYS5naRtCzV5Hxfr7TXFzLcRwLKGkwmUIHJ6f1rPuY4pbiNWhnC7SqMnIIHXr2zX&#10;1p4m+H9nptjDpml6PA0kj/aEcrv+cdRg8EEcge9cnF8Hk1fV4Yo5ksPtDEC3khKFc8sQOw+nFenC&#10;UNEmP2VOWqZ4V4fghiVLm0uCZlLAMAQeOMV0vgbWrzQ47qG6sp4zMhZJEO117DB64PevTl+FelaL&#10;4ut7XRtdtrm2a5FvOkkPIz97g+nrXOalZxw66DIJEihSWOOVF+RyCRtLHik3HmtczqOG0WcLcaw0&#10;Xia2v9Whe5twdzxocD6fX3r1bwP43sbh4tB01ZUluFYIzYIQE8AH17dK8o8TfbdQjBeFIliBIwuB&#10;t6Bie+aydDllsrq0lijecscuitgLz0zRKmpLQxhfY+i/FsN6yxaJaSSpNNAdskrgGN15K89SR3/w&#10;pLS1udNjsYYleSeGIyXcmwN5SY7t0ycVyEd5rl6kOoX5+126bVYMzTPaL/eXuTjgdhmunGrXltcY&#10;0sPcaPkK7TwlDIMZIlPru7+mKzVC+5ag0ndGj4C1DTbrWJbSC4Sx+3Hfbuzgjz+u1sdA36VzXjLw&#10;94ih+0x2IuJolmkE8+cCFs8px35z06V1ejTeG9czbxabBpeoKBh4pc7C3IJIHHPat3V7O7g8LzXU&#10;l79tdNy3EzDYGkZcLuA69AM1PIoBJQsmc+sbeJ/CSeVHaiSCA2xfdh45AvEhHQ8cGvKPGHg3VtI0&#10;m2Rb6K8lkICQqx3E9xivSvhppUmjaNLqGpYBuG+aOWQ+W5z2x3Fad3o1vdaxb6pazSTqifJuThTn&#10;JBI4FSpcrNJRV0jx7SdNZpLa4Ed4t5bv80XlZUfj2r0Pw/4oS+u5bGZRbOh2syx5UEDOSe9dZrtl&#10;qzaS9xp88cTSoAkseH2juMewrI0ax0rSbR9Im1v7ddsud724DBiOvqB7UqkoT1E5RWrLep6Xod5P&#10;aXM4ura4jhz52/erZ6EZ6D6Vl2MD2l1MsJW+t7iXO0Lny2xxz1H0qK/nvjYS6VPMiW6YWKZAdqH0&#10;I9D6VkteX/h6OJbWX7aU27WiYZDDnJ/pWF5N2FzGh/YGlaZYXl3Y/aLW7ics6BcBR6HPU+lSLeaV&#10;qPhlrSW3WxlmBmZkIDSueN57H6VpN4rsfEUMtpdSnEqgTI38TDGcHoK5X+zFsfEaaVaXEN2jnKxZ&#10;DBFwTgnt9KbbIb520efWum6tZeJZbOSMXFxC/m5uGG4Q+o9RXR+Dr62XxJfedawlLhhJA5YrJGR3&#10;QnoeOc1n+J7/AFWfTrzTtJU3t0JmRYSnmXNtGoywB6lfbNcx4H1K31DXbeC9uFgDRGPzZZAnOO7c&#10;gVuqbmrsmEm3ZH0LputWs0O/Uoz5ZIR5Dy2c9fSn6rbWOoaW1ro9nGkLsZLiZSVMj/w4HQcVy/h+&#10;xuLW1iN9dKLE4iikkIzKM5H+8PpXZW0llFbv598sN0MbQg2IE6cEdD3rgm5U7pFTVo7mQrzWtol5&#10;ZyExqNskW9vp0+teb+K7fw7q3iOW71qzvrNpof8Alyi3lpR0ds9j3r16yhn2SQyXKTPklJA2FkHq&#10;G/nWD4i0jWpmiuNNujJFGGKzRfvQM9VbHIrnw3tIz5jnSle6OJ+FGh2mqWGpaVbmD7a7fuTdS+UX&#10;jOckKeOKhvNU1PRLr+y9d8i/uIM+TKzfMkan7gI5IyOhrW0rwHrVxrUOqxXQthE/mlVJDlRy2zIw&#10;TjtXZQfC+zm1mPVLrV4rmC2PmW0V2ChljPzfKcY3A9jXsTqxULs64wcmuZ2Rx/gLXtc1zxYlw0jK&#10;HX9x5i4EgHGwY7Yr3l7zS5NFj01tO8y7iy5L5DEY5w3saw7RIdOi8m4t4Eh+0G4heML8pP8AEuOn&#10;0rY1zxjoNjYC6mMUFyHKmcL8hb1JGfxFeTiHUrK0VYqpXoU42hsPvI01bwjBLp5HmyjCwGJWVm6Y&#10;cEZz6Nmq+jeHJbW2F5qemwpIi7WQPgP9Rnr7CuTi8dW9xJ5WnKkwGZR5OQwZefl9j6U21+IVtf8A&#10;h86rNJMlmZgJYA2Cp6ZGf1Fc9LL5tfvCHirL3VoWtc8EpeanJe2qWMyNIsm2RDtjB6gE/MM+lVW+&#10;Hui2eoZtbu4WN0DmDGevoSenatW28baTaXF5a6kqRQNAjLNIu4MOoxj09ajtta0+/wBWlsDez3EM&#10;tsfKn2fMoP3eR2FelGKpqyMPrMmrGPd+Abeewum0PUTGwb/SbZpNysv0I/XrUlt4duLe4gVbqcyw&#10;J5hQyblYDqKSa9GnTy6hakzXsZEc+xiQygfeK9ziuh8PX0mr6KL5vJdRIXhG7ZkA9j7+hpOVxxry&#10;fQ5WTzpPGMuYruaFI2YCVvvHGcrj3rP1zUbu81G102CzUSwR5lDIeM9yTw3FdpCbi5uZrdIxbYj3&#10;xtNz5bHjAx2zVfxHaaXraC31yYmRFGHgOwNj0P8ASqckRzRduY5PTluBIqPvlXtsXG4D1Pb8K6U6&#10;fBGq2v2K4SYxiSLzQAS3+yQelQ6jb2/9kRw6Ii3CwEHz/Myy59R3xVXTrTU7e6K6/qStbyBvskig&#10;naQOAVHap1NVUV/dGW/huxu9bi1y4YNcAeUyTNnHP3q33a7s9VAs/sl1FHkSggOFHcrn0qR7R10X&#10;k+ZeLzGMARyD2rn9Rn1DT1Nz9ndI0UkgKcM3daXtW2butLlUUaBTT769ns9aspH02RSFljBQlu49&#10;KxYptK8BI1mNFuX06X54powC5wc8nO0/mD0qhc+PLS0eGynsdShtbjmQSYkG72XOcfSqmq32m3Vg&#10;JFGoW8EYO1doaJvY8/zrdVGlZ7HNKc+mh0mm/EWzv9UexudMmEE6eZFPMSNw9Oe1W1uLJYTq2lac&#10;08EcmwRyMV2P/FtK1wVzJZDSdOms5vPWyl86MXEuwNGT8yKO/f2qez8V3emWdxptkYDK4dgsjZ3A&#10;egPcDGcc1nJO+hvFWjpuex6beM1t9ts4Z7ZiuLuzl+cOvXcp9qztRkltluG08qRgSK2Qc4PTB6Gu&#10;G8L+Ktc0h7W8uts1vdDGYpdyx/8AAh/I81rf2rYt4kGn3ccxN1E727qTwfTjiuJtpu50uLaWhrXU&#10;0F8fNhv54H2Zkjn4AbuAOw96rC1+z3kX2lZLyIrmWHgOvurDqKxleJYh5rPMYiVRnbnb/dNbOjuL&#10;mxVvtReWIhEd+NvPCt/jWcq7jJChTTTNK6u1ltZYrawgmtmjKSRXajZIvdW7E1U0ZvD+ladPHp9m&#10;LONUDNbRfPHnuyZPH0HFZ/iG4umv/s7K0cTqd5Vs/MOntVfwJbM1pf2tzIHQMZLZymNnqtddSs3A&#10;zoUXzPseLeL9Tk3NCsgb5sBVx+eaqaPo8l9Cqu6AyfMjPlsD2x0+taOq6TDfahMsC7cc7nOf0702&#10;T7VpelFYYncnKqWGFGO4r0ISXKuUVRNySiVdYW20+2W10+DzHGd7OeGPt7VjR/aEUSpKYSO/UVjX&#10;EepX07Is8jKx+6vArptC0/Uo7As0aMiHYGlOWJ9l7/Wpqx5V5mUn7y0OX1HS7+4Zp9sjq2QrY+9S&#10;ad4Q1C6w9wu0Dkr3A7HPSutXUNStbh5NTkknhQELGwC5/Suev/Gt39vWFbcJaFsFI3J/EZ/lW8Kk&#10;7WSM5zd3ZEdxpmnabDJDcx77oniUP8qr6AdzVrwvcXNje509GaMKdzsvyAfiOtbK6L/a0CmHGMbg&#10;/cj0HvVe/wD7K0YCB1MchPEUs5Owd8j1pKopaPcTipxumdLpE5mspZLu8PlMcxIhxu9cepp3h3Qb&#10;e41tZ5GiRoyZl86ZUTbj36n2rD0udZgL27kdLXB2xwgDtwRnpV5dNvLqeOSRtkDsCu4cYrKTSvZl&#10;U23Gx6SNatbC0isrUad5kjh2fZukJ9z0x7Vy/iLVtTluW8myMrqC2THtQD1NWxasAkwQQoo2+aRy&#10;fxNTzWr3VgsYdphzl2Y/NjoMmueny31OiMrWRgaXJqF8v2OfUpLaGfOFUsEb6heTzTNf0XVLJIzc&#10;vIbdcHH3Bt9PxrrPCy22m6qZVhaF5YxCRncPzPOc1f8AEmmaZJdINSuZJTkKB5m7b/QV0e0inaxz&#10;ylFNqWw/w74qxo9taWNpDAoUK2xNzEj+dbsWuTNOM2rRFAPmmi+/74rN8nRreUJpsJ3RKPudAp9T&#10;UOpWd9rMrFdTSGIfKdxO5vYYrHRvQ5qcF9lmpfS6pdhZ1lVEY8ISCzfh2q1p9pFdw/apGUiMEMA3&#10;OP8A69VdI0n/AIRzTT/aE8lzvYM8aNuYr6Z7VjzzalcfaLq3sZcb8x+SwCBff0q1Tb1uatO11ub9&#10;ze3nnJarC0kCrtVDjaqVwXxA0FC8OoRMypnJdE2ordyP7xrs/D19beTCuqyC3uZDtdcgqqnjn3rc&#10;8SW2na7CtvZSrcrZYRRnCrzwPbPWrp1OR6hRrrmtI828M+FLa4hhu5bGbZJ96eUYfb9M/KK76/aw&#10;sYFsbTYQV+UD+EH196ilWBVWzjQCYkLKwzgn+VZmorb2rJL5hRomJ3ScmTPGNvYVlUfMxuUpGrFp&#10;Hl6XcSpcCCGTBfPzBfdvX6VyPiW901tMXas77Dgcbd/ufaurt4bq70fyhCfs5OMsMgE9z/hTH0PR&#10;7yJLXYqxoMzOX++/ooqYtdR02re8chBqE1/bweZp7rarGBFFAOcDqT9a7DSLzVo7E+TpyWUMigLG&#10;MF2A7s3Xp2qrqUt3pGnpDFBIYg2FaFcMfTpRpCapffv7gOYhnMZYqxHofSqcVa6FO9tjTOviONYp&#10;pUwOuwZJNXIdWsrdjNHcSz9UY/dUj29qx1jjnkCbEhZDhY4kBC88nPetaKUW9ntgsPMYnAJALuP5&#10;AfSslozCyvZFpry51KErJcrag4Abyz9w9/c4raSay+ypamFWtoQPL55b1Jx3rndR1u0trCS+1IBJ&#10;okCxWwOd31x0rF02/wBSuoPtvk29pBJ8uHY8Z6delbcztcGmrNHXR3TNatHDYxRwySlo1OCzHsSP&#10;8arLhLcRXd47Sj94yqCV+990ds9PwrGuUvvNjhlniMTLuKoeQfr1P0rbkSO5udyRGGKKEZUN8rfT&#10;vT5mw9TT1K2hv5LRtRuYzuGFVOTGo7kdB9K4jxfZPpOoQT2drbmJX/dQsxd5f9qTHT6V2kFpcy2U&#10;H2CKJYd/750ALH8e1V/Ef2WETwWcUkhjX5ZWH3m+v9K3Uu5pTlze6zm5rvVbq0LXUUEaMMsirgKP&#10;TFQ3v9pRzQNZ27NGVAXA2Af7R9TXL2E2vf246tFcSgyYBk5JPsK6PWL3XzB/Yq26R3IG6WV5OVB7&#10;Y7Vk4NMHTkpcsloasWrSm5Fq0iSRrjzWyMg/hW5p1xbzyqlg7tjgSOeSR6CvMbDTbuO3EfnlYJXz&#10;cSxtlmHoPTPevRPD97p+mRWkcSsJY1bZEi7peerH0+prCdNS0kRTnKm9DVu7x4/9WjEg/NGTj8fY&#10;1lR2tvM630E0xO5lIzwp/nV+OKG7KytdqqltvB+59T3NNurW3t5XTT28/g7znAX3+tccqSvoelGt&#10;GS3KK6ounrKI7ZJGXOHk6/l3qrPrckiKbWOJLhxhjs3bT68VDqFjevulkiwkfy+rN9T3P0rJiGrJ&#10;dSxRvBFZuvJPytn3Peto0rxsyZK2qLP2xgoe5cSSHK5/nn3rBudsOoytYrJbN5YJlXkq46E5rag0&#10;zz51XzBLiUMe2e5FR6rJGqzJNCu7hSoPTnqKUaCWpKnZGt4Ytbaa0cyMzFUE0zAZJbso+v8AKqms&#10;RNqU26HnAwVPy7B6e1ZEd9cx6gTaSnaSFjj+6FPq3rWxqV2tvaES3LTS/wAZVdkZPt3bFc8oXZrC&#10;dlYV9QtNHP2YQtqD4ABZtsaj+bVANYs4WaSKxjhk3ZcIT8xrEadpIY7tYy0MhAL54D9MfSsjVtXh&#10;t70xW8m9AOWwDvPcDPT60kmKSTVzqNJ1GNtVWVJtg3jcH9K7+e0+32VzJOxih2dR/GD0/CvPfCNl&#10;b+QNSv4Vm84DyLY9XYdGb0UfrXX6dqU80azXwEjzwEEL2YdAB6Vm1aV2XRbtdHH32lq0RkkiVI0k&#10;AgPQvg8sfbFX9Pi8mB4rQ7I2iEeB7HNXddhksbjckayF1DBJT8mSOM1LoGnXt/ibKJEBtYjgH2Aq&#10;3CU9i5vlldkOoQiG1tv9H3ruPtlvUGo7iB722j8sHzEG6QgZ2D3PrXTQ6NE1li4uh+7JCp1OfQVk&#10;6xq9j4XszM5Mty4wLdVyoY9CT3OK3p4NtpsxlXitY6kPh/TWvkF/qJk3o/EajkjtWrqGm3WoRJEl&#10;x5Fpz53zAEDtjHWuRtfFD6huhtMwEIzO+7PTrntVX/hMraC2g0yzuBeztlnmQH5P9lq6YU3F3scs&#10;sTJs7iW8sdMsIomEl1Ko2/KD+n+Nc5rniu1t5IobRHjDDLu3RF75riPFOu655brFH9nhfhpS3Jrn&#10;dO163+wtZ3jFV3ckjJkOf4mrq9npc55trc980LxBpsiNJHGkk0OfmQ5LLjuKvw61HdpJK8YiGf3a&#10;n0968XXWbXRbJbu1uh9pmXasAX94Af8AGpLa81S6iiumja0tCxRV83cWbqQOc5rP2ct0FO9ro9fl&#10;nJZmlnjhhVeG7sT2FZmuaDJc2p1GBpFdUIUlhyPXFYFvHNbadbecWuZ5f9UXc9Owwa2NK1W6jhEd&#10;7JI/ljG1B8nHQURbjqdEOZK9jzrxFb3W+dZ2eRbaNRFBHEVLsx/iNafhnQLi3hgudUh8uZ/u2xO4&#10;AevFdzJFJrzNM+myW6lvvH5QT6n1qjFpt1HHNNqd4be2hlMcUirkn3FbtqSLlqtEEoltYoYxGXWd&#10;TmADll/hI9qt3d9BouiwkwmN5MbogMkH2NMistO0mR7tL68url1CyPJk7R2x2FbVuY7uBWS25IKx&#10;+YAS7DsPSsmrOxk7Iw7DXLyaVgIMRPEUIcDP159KxtG0/SoL8akvkytGSCzkkAjr+Nddeabp22S1&#10;1CZIPOjVyEb5iR1X2FOu/DOlLppTS7PZFtLqu75nPuOwzTSS0uUuXZM1NNJuLf7TBINrxYATg4PS&#10;ucktLj+1mvpI47gWq4jjZuC3+FXdBiv1hMeo6jHaHZlYEjxtA6Z7nNadros0li8ktwV3OrE5wzDr&#10;gVSlbQhe7o2VrO8ujN9oNosjsORFGPl9hU9vHcXt44lsyVwfL3cBRVufWbK3tJo4UEUwbGxfuoPU&#10;mufuPFVr5E0UF8JGDYYR8tu9qzckHMkbdtayrPGi7WHPmHH8qW6uLa222zxp5jjqecGuBi8c3MMj&#10;W81ysKrxuIyxB6/Ss66167uNStI9PjeRQSxzyWx3FTInnlc9JmGlpAkt0qBy20EdT/jUTx6ZDbSQ&#10;NhfMHzIOw/xrlX1f7QYyXRT5gdmfrjuAKg8Sa9ZCdpslVROYwevuTWVuboaRqVHsdjaJHdRhbdV2&#10;gbQc9BVa88PG2hbJXDPlVA55rhNC8aX09ybXT7RdiDcQTnaOxrqv7c1RNNN9fQSGVxiPI7eopOil&#10;ui41aq6HNTeErvUb+eLdGFkdVjJ6A56mtiXwbdM93LJPHH/yzEeMBj35rS8PXFvJaLdXUbRSJJ+6&#10;Ab7xPJJrTu54rphauTtkIJweMD+taQ5U9UW8RLaxT8MalNpsUdvFIJNRtsiXcn7vjn5j3P0rOXU7&#10;WzYrr1yJI5wZ5XDYZSW4A/w+ldFqVta28Nu1vcwokEhdgFzuI7n+VUrXT457u91OS3tLqS52iISx&#10;5WLjnA7Zrqc4nPyxk7st6Tp+uagb2S7EclvNEHiJP8A+5tx0JHWsTxTZLHZz/aJS9/PhVSQcqB0A&#10;9q6abXLvS9J+xmHzX6LGo2hD2wR2FeeapfavrfilfOucJaKC3fI+vtT59NCowbeiPL/Gr2907RLZ&#10;Sicfu2BGd5HBx6Y61S1i8aayh02xgkijhhw8cEexSo7uR95ie9e9Wr6Q06Q2+npLclCPMdBnHrzU&#10;Vj4dtWkuDc2aYZfLjVSMEnv7mnCur2aNeWk1rc+YbPVLmzjuIo4FDSDq0YYjPHH0Fd34K8J+J9U0&#10;y1lm06UWNzIPMuXUrvA9K9jm8AeDLO0Rp7dZbogtkn5QRzjpUuma1qulWZtjEIbXokhQBUB6ADp+&#10;NdbnBL3RSdKK9xXLGg+G9IjtbXTLZUlggBLoj4bHU5PWtrTv7Ee4Ns5lYI5KJLLndjoBXG/21Do+&#10;sia1kSWZiXmTGEcEdQfWm2PiTQZtVNvql5EiXBON0ZyG/wBlh0IrlcmckpyudXrd9b2un/aZohbL&#10;A4dEjPzFQcgZOa4z/hOy13sa1kMEys2d+BGpPJI9etWPiPcRyzW8NuoMcgUCNSdzIOv4tVS0+x2M&#10;Ello1hDNeywiHy/LDuwzk8t0Pahq4KnzayZpXmp6LcFFkS5TTt26VoyVJjI4K/T2qPS/Elnrd2mm&#10;2Km2W3IVLkcTuPXnjkVyGrRnR/EjPqEUkUj7R9mk5SHPTI/zxV7xMkFpJuFtJbXKhfNiiUhZE65V&#10;h2Iod0ivZNM2Naa20jUU1HxJfLLBGClr5Mod3x/eB6fhUGseJ1gvbObTYzJbTwlJoZGyUBHBNUZd&#10;L03WIbSSaWNJbvMMLvL+7hOc5buSPSsSbRWm0W+k07UjdnTp0aSVly0jEnJHqvFTbmQnFS3kdzql&#10;3JPaQtfMgmaBRF5gHKk/6w/TpT7oXNwtzbReJY7iK0QuJETCAY6EdW9OOleVQXN9JZ3GoanqkVy8&#10;87L9lkkw0Yx1/wB32HFQ+HtR1zVGOhWwM1vksJYwPMj9cN1PHY1UIvYy5Z7I7vXIFZN1ncM6lEZw&#10;DzKQOcjtzVfSbgokosIybxGU7eVDqeCB7isiyOo6HfiHVIQka4VJiQ4DejDvxXX3GraHNJY2cyQW&#10;sczZ+1W5xLu9AOn40pRfU0ty6SRO8ulfbYHk1FZI/MVWjEpTAAyw4PrV2a6srHWmbT0Ijuk+Tzm3&#10;KD3AHtisOy0vTrTX7iKPzZFlyEeRQ6sG4OR/e96W/wBa0vQb59OaKGWVSAssgJZSOPlUVEnoLTpq&#10;dZYajJZW0UjSNM43POcYJHp7ACtq7MOseFTd2c4iMp3ZIOOeM59BXMafqS6hpl7dRraNEGKuZM8N&#10;tzwO1W/BuqQzR3miwypPK1vvG0/KmOST7URkUordE/izQU8UeGJdJ2I0aldzk7RLj3649qwNJsdE&#10;8EQvqH9m/b7uO1YQAYC+YOFDZ/n3rsNUuF+wFrO8ikYxHESKVKn1NeSfEu9uZbe2ljZzDATJIvKh&#10;nI4A9a09o0rI2jOduWOx2Ntq962i2kV9Ikwu3aYBUwYHIwVx078U/S9DN6zSPqDw3FoD5AUZC46l&#10;s1y3w+tVSEatfPJdqwMiI0x+X+6FH1rt7bVLpby5FzD9kkaLKq/RgxyckVnGo7kO8Cvp9rrdvfAT&#10;ahBcwXCkSzsmNi/TuSeAK0dNtnikuLa4kXz1ciRYzhF45Ax1OOPqaL/7OkMUluSXdS3y87CO9OuN&#10;E1OVbJrNoUjnjJbbkODjnnuffvW/tGwU3JDNV102VjBHN5R+ZuSpIhjA6kdmNRafoOiCBdQhtx9v&#10;vo8lGUFYyRwQPXvWVeaVeapfR20LiGK0Ja6BX5pCOBuz79u9M1y01DSbU6sk1xOyK42INqliOvHS&#10;tac5dGaQU0vdepw2pfA6zn0u7v4NQae5lMkmzaOueh9DXgfjXwjfeGrv7PeRnzSAcLyFB6ZNfRvg&#10;TX7NdIs01LVLiGSGVme1ydxLHnPqKxP2krWxuvDNvrNqkm2SbYm5cMW9foK29o5aSNnVk/dmtT5u&#10;idrQLdRlzcITjP3QOg/GrzxR31zaxafE4yArBjku3duPeqSI0krQbGJ5yDXd/CW4sNF8RQ3V/bi4&#10;kXiK18stvY9yemKSVtSIRd7yR0umfDPWzYXH2FJPs8Vv5s0w6SDqQPb/AArh5dHe51PyriTbKxO1&#10;GYLn86+wbLV47nT4UbTZonvYtnlKuwY/3euBXn3jz4XWuoR3+p2YFt9kty0Vv1eRvXP1pqSZqp06&#10;jtax4fA8Wm3jgWwL28ShUY5AOeeRVrRtdtGupJ9WLQ24kBUQpu8v6e1P8NadFBLqkmrkxRQI0bvI&#10;uQrfTqT6Vz3hq9D+JIZhpLalbRy5NoWMfmJ6Fh0rGVkYSj71mz3bQNdlgS2CwtDGzuyTtgZD9G5/&#10;yK6vTLOHVNSgsZb5pZnQSGT7qsM/eBPY4rC8P+MdBuprSzbTYYl+z827oW8rOdsUZP3mzxk11HiK&#10;5j0rSbC4hiigv7lxbGMKT5agjGTWMpxsOMot6I2dGifRRc2qxzXStIEiCsBvBPPWm6nZmVmia2jh&#10;MjBpEYA/L7H+971BAmo22k3srXrm4eOR1mbBCHGAFB5z71xWmeIvEFxBBazSJF9nwonmwGLejMe9&#10;c8pEPmvdHolijW2lK1iq+eZSME7iE7fjWrPqpexWzaQpLOgWV0H3f/r1w1hrDadpVxMZkmxIrSuJ&#10;MgnPOPU1uy6nataQrGjv5v7yKcdT3Ib6VgmTKfQLrULXR4xZ3CW8dihfdeykswcjKLj69646S9ty&#10;us3/ANoI/c5jMjERoxxlyvU9P1r0XybG4hWKaFLiOR0clT83HYfn+FUfGXhGw1DQrnRbWGCCK4QC&#10;FAOflOQCeuOvFE6aepaS76mPL9v1G0I0tVs7+eAXEcwZVSZB12k9M81kaF4q0f8Asu6Ub7fW4Eaz&#10;UnDIxLck+56Z9K57Qft2mI8XiHMMNkp8ifzDtJB4BHTHpiodB8QaLfSXFnHpiSkyqZZQAPMmzxjv&#10;+dYKkxyk09jopTfwXk+ni6a3jNqDDIATHI7e3oKWy8MyWYjt7fMOoQs8s05mUvMWXnbjt7V0MdrJ&#10;PKi3Sxw2/mqwQklQQMsc9Mdq5bx7pusW8kmtaXLNNc3l0FG1QAA33QO/StoXSsYOXSO5oa9LfW80&#10;Mn9mxrbKAxLnK7sdAf8AIrjPGnjO+8N28bXEcN010u/zEkyYv8DW7bW3ip9JuItSmk/4+fJ8iYDz&#10;mHU4UZO0evoK4TxLpWmeJtHbVNItl+2aNMYryIyHZMqkAPk/rVqOupDpa2kdj4J8R6pqXntK8kV+&#10;qhoYpSVDo2MHHp71vtas1lqsy3dnDf7FaERSHEjg85z1/wDrVxuhs+t+IbHXrY/ZntYVszE5/wBY&#10;R1JPt0Fb/irVbKx8RfbPKWG12qhhKjIX+Jveuaa10B8sdjr/AApf3Gm6Q91fWLxzpiR8LjcD0wOn&#10;J5rL0XXN11PZa3H5R1FnC+TEoypORlh1PvVqw8V6LdaBEtrcQTWwlb7xzKc8KCD261wmvRXmh640&#10;ensshvV2Wschy5cc8enWri3sileT0PbtGfSbSa3tUhj8yRS8bO2VkOO/oa546XfWd1IUMSWc8z+b&#10;LHKC+71I6/Sud+H2q6g9jp0GrRxw3AkcSvI2dxP3WUdsdDW/qGoQ27TSXl1JA9ydjuQNoA4H0+ve&#10;rbTXKxTk4PUrzaR9s1KLVHSe7unHlENGPLkQdQce1aDX0N5byzX1munecQEiXAViPl4HaqXhd1tb&#10;mWzfUVuI4MvaurgbjjuD+tZF5pV5J4ptL6C8LxBg0ltIxYA+o/TIrknva5fPK1iTS73drtx4fBuL&#10;tbWErL9pyGTd0A7Hj07VfsryFlt7KTWYY4470QsZU/d4z0B9qx7+8t9G1efxFrOqPLFKf3KJFuAb&#10;PzfdHPPc05pNG1a3ivrWL7Ot5KbhHYYhdxx+BqH3JjKzsafjjUotGt5ZbiVryySR4V+zLuDKfYdP&#10;rWF8MfEmjppR0e7u5IojJ9otHePzH3B+ASOgrVnjlj0GLUJoI9y4I+UY5+XDetYdx4P0rVPI1PTJ&#10;bTTvLlaK6SMEYBHJyeM5qotWsXS0k9T1vT4dBkA1bUBDN9oOGjJABP8AeAFc74wtkl1IHR4z9lEZ&#10;L2ccWS2eA2QK8m8YW/iXRIVj0k3L28QKx3BUuVX/AGvrW9pDaza6Lp+oWmoyvOrIlxMJGDOGPAGO&#10;vpzVSUktzepKb1ex01kbNDbWsmmtDf2EjeZLG4ffGeQGHTI/pWtqevaldWlvDZPdQxk5Lom+IJnl&#10;yBz1/GuMbT9Ti8USXk908mltkzqhwYmA6knr61saZcx21zBJFtCyAbLnzCFOTwMdKi7uYyk3ubWj&#10;+J5Gl8nUHje5ikMLL2C9jz6jtU+qahHYvBqyJbRI83LIxaUD2XOQKwtb02S7tby4k1KaCH/UqqBS&#10;Q+7kn1HuOaPs1gUtXkk/cxoFml8sncQMBt/UfjVKbWzBR03GeJIbpdds7yDS4jazTs0boCS/Gdxq&#10;j4k0vw6NFXWZNLeMWsLtLCjYVweoKnjPoa1vD+k3mmnztF1Jmnh3O3mfvHkVujANwP61r6WbWbSZ&#10;tIm06a7vXRsSHG1mJyQwPSto1HF3NHTUUrM+RNcstfs/Den6jFZiDTr+5lSOR8NIRuOEJ9AO1SaB&#10;oOsLbXes21gi2mnBJJ2mYCNc9OvBz1xX0lc+G/Dut232PUMbl3SRtINnltnAKjp19RWDc/DO+uok&#10;0K41aFdJt5NxEIBM2453uOhI9O1dtLFRtZm0ORLzPMl8Qap4uuZWt7Gzsrq2WPZFZ5RHycZ5JGc9&#10;B0zXt/g228Rah4PDap9khuPJbzYBCA8xztzxwG29R14rzA/C7xDpV1qa6UuyzVcS+XgmaPPDqD09&#10;far/AIb1LxPp+l3VpppUyR3KxvLGpKiPH3nDHOc/xda1qVY8vug48sXbU37LwNb6Prc2p23ii2U+&#10;WGtIJIQfOXOGR/UjtnpW9qlpJZ2dzcXl9p8rCJiCw2kZH3WGcH2ry/x/q11pM8E6faZZ50UpKRui&#10;L4+YfXPetnWoTq3w9hulv4p/tiot+UX54z/dI7c81ztyqavYzcpzp9Cl4M+JwhuDoepLLd2aOwtY&#10;jCr5bthjzj8a7W0+IGn3cUNmzXenxTrJFPbp0LducdQa+dJtKbTdWtFt5Jbq3u5Gt+DtxKD9324x&#10;XR67pGt6XcLBbQyiTI4jkLEHvnP9KcqV/hY1RlJbn0Homr2scMVi4Q71GWQHaw9fTNebfE3w5qr6&#10;5BrWnykQEFzIPk2EcEZHUkdqTw9Lf6Xqmi2dwZ5YJCPOu1y0YJGQpz0OeK3p765RbrSywngd/MRu&#10;gcE5GB61zrmhKz1LdPlabGrDZ6j4eja4USRBkklTOGZRWbq3hq1ju7W+jjd9qujqzgD/AGPbIFZ+&#10;l3j3XiFrHT1MV0ikSIzANsz154NbviFr+3hhjmhEsVyMIUYAqw65B49KqDlFlvSNzkY/D+s2WkS6&#10;hdsr29zISpFyFMT/AN4A98cV2Hhqxji0+MWq/a0kYO1xIA0sLe/qK871DxFp13v0u0vEWQy75YpV&#10;O2UrwSvv/wDrrtZ9Z1Kxtj/Zdq+ntEqbd0WHycY4PVD61rK+9iYyum0hnjHR7Xwzo3iXxFZW7yXm&#10;p2+1XZGVoZGGGaNvpXhXhfRQEHmB2YENnbwc+/TdntX0XdapfX1nL9sV7m3igJeLllLHuO31rL0n&#10;Q9Pg8UyS6gjR6bdRpIPLjxGBjBZWHBb2q6dVW1MqatNuRxHiO616PT7OS0upRY7U2RMww4HBODwT&#10;9MGug8L32pSWlrPfR3Nxa+esazCMlR3IZsdMetdVqcmk+HrS+0W8ibUNKuE8+G4TbvQZ4Zc8D3Fe&#10;YeLfH13LFeabo9xJDY3SIJAQB523ocDgH6VUaftNEjGWIhzWgrs9r8QXWhaPZtdbY7q1vIwZLcSZ&#10;KnPQ+gPtTbfxv4Ivr2zghtUhuSih0iXZJCPfnDj9a8vk8OazN4LtvEnhC/uLkmDzLu24LREDDFQe&#10;oxXKeFdMvNR1e0vLgzW8e3c9wUIB+v48HHSnHDb6h7Gq56yPefFviOHw34luLGzsJTaeWhilbA8t&#10;iM5Xn7p71sy3klr4XgvNZSF97mSOWAnEOeQAo6qa4u+1jw7exWGovply62I+yXMLL5sAB/iz1zgZ&#10;FdNfww67bx6fo+o29r9iCeVEy7gc9MEdOPX6Vk+XaxnyKzjfU5jwpqV/p9zJrutWbf2M07qVQ5Cx&#10;k8Eqfu1d8T6baa34Wn0zSbqWygjlaeUzRFlCsMqwUYODnr0qv4w0rWn0Np9Nube3NsCLuMoWMuBy&#10;MHg8VyPh+bxFoV1Fq9leXaaa8RSE3jfdcj7hBzkegIxVR2uWqbb8kaUVr438G65pWpQ6Rbme3iZF&#10;litfMjnRhzvxwf0rrtKn8PeJrDUNF1TQILe5mXzZGtojGpOfvJu6MD1WtSG58SWdjaail9HMtxEv&#10;2m0O3bk/8tFXoBzg49OlGq6dZLYXGqLOkAl/eqxB+R8bWwR2qalS5pOWmqPL9A8KeINFvru+1OG5&#10;1C1tJDHHEF8yO4hJwTx91gO1bd7pN54aca5a3c76VHMUWLB3LG/PQ+5xW8L+HTtDkjgmaV7ZCzTR&#10;IwdwR9844IB9avaD/aOv+F5pnug8DgKIBGFdw3GVY8H6ColPmdyOe/u22OZ0TU5NYN/qFkNl1AjS&#10;KsqYY47MRxyK3/CN1rAv7SC5SBdKu4RJDcWgDAuRwMdR16Uml3Emm+LINKmWO3nFuYo5woRWHbeC&#10;MFvc0atod9pt1HHFexW0LK0pRsgOwOdq7fu1DiNQT2Q671iK2vE03UImSOSRl89gYyQOuGPFN8Va&#10;Zb/2dcmxkIIw3mlj90cnJFdRarHe+GpftFobuHeGEUsYPltj72Gzn6j0rJOlfZVN7Y38dutwhVkn&#10;YurHphcDH501TWjRDjZWOe8Pz/bpEttDSeKS3AMpbDxH3BH8q37H7T9suP7Ss7WSe3XdbTA8uPw7&#10;fWl8O3N5p+ktFqdjdSSwSeYktqq7SM84I5x9a0NVvLbUZ0u7PUIY4byJkkWVCdjduV4BpyikVJJb&#10;Ii0m4vGleRgn2XqYxghGJ6g9vpU2lR6jdfbJpzA6CQjMZXI/2WH9ay4tSt7ewhR5Bbyo3kyTQKHj&#10;eQcg9eKwdV8Vazeai1taaWZ/m8ueSMlX29Pu9z7isuXsZqXvWjqdTr9vpLamkN4bD7PIoYefAGKN&#10;7dwP0rEg8DaLc3EtxpdxcKZM/wCiSACGQ99p7Ci81rRbyzj03ULG+k1KzBSGVV+ZcjvkcgjjBq1o&#10;Enk2YtbV2niDZeKQgSR5/u1nKcomkJSTMXVfh/oMc0bS29yLsOGW2a5BiIxyoP8ASpdZ8A2etWaX&#10;lnF9huoDvgUyFXjYdN27qOOtdhBcXSHY9s9yjf6tp4kQx4756k1csGHl3C6hdyuAm6OVADlc9D6E&#10;flVe0bZtGtOzucZofg66t5E3XluGZd0iwvkFu7DjGf0pmq2WqQWlnc7I2n0+cqyxg5Kt0YenuOlb&#10;t0s0F/GtvqjXkaE7F2CJoyehDDhgfQ1ZuJbgK6tLZeYEHmQtNhj/AJ9KyqxTKhi57s4nUrpoElWf&#10;MMrEM6uBk59DSaA8kllcozSEuOQpwTjoRXa2mlafqluIr/dMWLYWeLG1T/CGHBB9aoaH4U07T7ue&#10;3s7qdrcnlJiPkB6bSOSR0rlnQ0udUMRC5W0vEF1a319avPAE2sTlcg+jdM1rjSY2F1qmiQzTrIMI&#10;yr82ewYdM/zrA8Q6h4h8NWt1Dp6xazYrzIqqRsz3KnkHNYHgz4heKbW5kidUkhkYiS3dfLw3tT5a&#10;jhdK5EMReTS2OGiW6S7jurhkHdgrZ3D0/wDrVo61IurWyJcYWNEwFUALmqMit/Zxe6UsU5ZmPyL7&#10;e5rOsNRt7+YwFQShPV9q/ia9OMZNaHPs+Zbh4mt9K0vREWGMIWxuMY5/OnaZ4n0lbSNLOJYVEBE0&#10;sihmHqRXA+PdfmuL17QTxvFGcBYQdv0yetaPg59P1Rbe1GkGURp++/elcntWlSlaHNIid+ZJlHxH&#10;q0N9du1u8/2dfu7xgn8KwtPX+0b0WkcaoGOZHAywGa9R8T22izeGLaG00a20+7Yldok3FgP4snpX&#10;GeG/DGq/2uZLdEIRT5nzYwK0o14cmmhdeKavFnV5utNtmjtZrlbPaDvAxkgdv8K8r16SSW/knk3H&#10;LcF+pruvGt1JbWSwfagQo2hg2QOecV5/dXKyRmR2VmOQMnJrTDJv3mSrQhym94c1e6d47e5l3wsR&#10;lS3AA6V7B4TuoNQ1O1i3xsg+8jNwBj9DXzxZ3Rt2LqxB+mR+Nd0viG1t9It/srN9qHzSNyCx/wAK&#10;dehzao5tYvQ991cWk2yylIjR+DIeFUetVdQ1rRdMWCxjlknjU4LqAzOfRR71ycWvDxB4EttWhkRp&#10;0j8mTJ+6w4rmdHv5pdSW2sDKbjkvOnzbB3HpXFSpbo6+fmpqSO88ZTyRaHHrly6WYmbbBbJ/rD9f&#10;SvPLTU9f1Kfa7S3KxtxEMBUGeM1ta3HdS2e0WM6zqABKwLEj0A7Vn+CdI1SLX0WSOeD7QCCuz5mG&#10;O2en1rtVNKNwrRbpptHXeFr++a6kWR28uMYkjjPP510tprBZ0WGH5VbbDDGvLMeMk9Sa57XtFu9N&#10;cz2UixEj51ByW/rWz4G1qSyhVpdNCzKSXlkBMhJ789sVhKCtdHLOKirpaHY3FzLZ6YjXaxwSbcCN&#10;B9znmq2mQi/ikjcyRxMfnRTtB+p9Kp6hfs8xvJNxDnIAXORj0rS0W6ZoPMmWGyjIwIghaR+OuRwK&#10;iLsJaJHC+KJNO0nUrZofMi2OWxjO33xW1oWtRWukS3yzt++clI0GWbtyPWneJ/Dkc8639tLGxUbt&#10;iqXEfqefvH3rIM9k8UX9ntI1wZfvwgDp3z0zW1WEXHQ0rU4ys0dpY6hOtgS1p9jUDcxlGC5Pfmnm&#10;0tdVtVkt1jZ+GLM4yff3+lY8sQ1Swb7V9pjggGQu3mZx/D7/AF6VL4eluF1MtfQxIn3Y41+YBR0P&#10;HU1z2aRj70EpIu3F7PBIlqrzfZLfgqDlT689qS3ntGnUrbzv6kNxnsFAqzq+lQyTyTS2zuCvCs+B&#10;9SB0rBt/tEIeIypEozjHLAfh61EkbShdXidcmoXKMrfZzJOTiKFMMfxPQVk6ppt9OZ7i51Is0pJa&#10;1thhE/EdTWfFPJHcLHMkju/CjaVVB7+1WNN1VrjU/JkkWGNV6RrknHpTTaJUnDoJoVvIsJ2faAik&#10;53t1+prfsN8toTbAxuGxtB4GfftT7bRL/VIA1vI/l/M21V6D1NZMtld6RdbXlluR5oDKozg1ShdX&#10;JcL+9Esayf8AR/JS2aadWyZI4shSOcFvrWY9lqF4Y2viqPnzf3Q3YPv/AFNaUuoXTTTCG3MihCI1&#10;k6KTxlj3NMm0kWsBiu5pHaTAkcP+YGKL6WNErrUkRrSE/YhKpmXlhnLOfUmpPtEd7GES4KOQd+Dj&#10;aBWWuhW9pMJdJuOX+V55FyFHfA6+1Q3119m3m1tRNHAdoJcKcnqcf0pNNbGbhd6HT6X9svSkVndi&#10;302MYMmD8xHX5vWtXT5Pt1wpiWSS3IIDKOw6tXEXHiCf+yUs2Z1hIJMSLypP06mtKz1yHTdEiWCZ&#10;onUfvixwRnsB1PFUpOxm0462OxfQ4riUX65iki/dxysQpVj05/vVw/ivRdQtRO32t33lf3mcqPUt&#10;3P0rq9J1lNU08OWghTZiMOdzA+uB1arkty2i2mZ4DeLnqwDfMev1P8q3hO5tTrcy1POdOmgs7YQW&#10;8F3IG/1kki4AA5Lc9BWk+oW+n2tzLCAqSqDJJnLydwP92tTW5Y5Git7i38u3uCG55LLnocdq5Dxl&#10;YyCa6lhgmk89PLjUHIRR7dqUoJvQpU05WRnRX1veavBCdYZ3kfKQxjkfgOnpmu0tdZh064jc8gtz&#10;HxnI+tef6RouqaClvMbCS2mLjdMw5CnoMjpmu21zw2uoW3nacq25JBZ52zvbHB9uaynh0tzVxXNa&#10;WhebxZBcST28sjyNu2pEi5zn/PWoPEWlR6ton+g2+LosAo38D1OT0+lYmhtpug+JIYb8tc3E3Dvn&#10;t6Ads11GqLdNqbfZYPLsFJb/AFmOfQ1EYuL0Yl7rsjmLVNW8M6YWuoGlmk4jbOEEfr7msbT9aW51&#10;KaS9jgaUxsyh88e4969Clt5bqBpr63N3CeRCj7TwPXsK82v7O8sNTfVptOEDYP2WI/6uNT/GfWui&#10;MVURUafOrrc2rBrWwthqN8huLkruhsz/AMsgf4n/AMK4HxT4ju7nVf3t1MyK3Q/w+wHYVtW1y82n&#10;vMshEzSlDPnJcnt71U1PwHfvpYvcjeSXZX+TaM8cHnPtXLVhGL941pxvp1NHw/fDUbSPSxL+7uPu&#10;Y/5ZyY9azDZLP4h/s+4+WKNS8jgdFT73+fetj4deCdUe5WSRvssUZ3h253j0Fd7q/gaOdvNsyssl&#10;xHsncHauM5Iz74qKdFc3kaR5YxcJM4nRfEM016LxfusTHGqj7qD7o9uK7nwxcSWdjC0mJW8whgBz&#10;tc/0qhZeDrrTXRo7VbgZ+XaMoh9R6muitbGdYVjNuY34jZvfOc/jWdbD3eg4csFvoS+KL7S9Pjiv&#10;b+FZZEb5YuS2foK4XW/ifJcalHpun2L2zqw8xdu3Az3P9K7DxZPo5UI17HF5C7iWYGQkdz+NeFa7&#10;4qh03U55tPt7aWd93zYyST0Zveu7D0Fy26nHXqRqLRnvEviTRNLsraTUL8O0qZ2KRlnP8Of615h4&#10;68fWusXL2umW0ZeKQfKgLF/UZ6Y9TXi+va1qmq3Ucl1LNNIMiNRk8ewrf+FV9Bp2tTy6pbzkSKqp&#10;GoyCc9cdc11/V+VXOVQqRjzM9f0jR7a+imsw7xv5AmBVSoY90z3rjbS4k8KzXE9sq3Ety6rh1+RC&#10;pyMH1ru/Eema3Ho73dioiWaMOrhuQCOw9a8l07w/4q1W+fT7eJg9y5LyvnAx+g4qaUXLc6Y0ZShp&#10;sU/HHiW+1PU2kup/9J3EnyzhVP4cCo9K8PeIbu1+0JHP9lY72aReGPr71R8Q6LHo2pxW8zG4jLAS&#10;hTtyufmr6C8FWcms+GIJ7K3lj0WMKkTzupZwvGCB2FbNqCJdoSSaucR4C0m2s9Qe78SQzeawH2WU&#10;xZjPtjtXex+HtLm1ZNR+z/u4mHzINzAdeBWlrGpWMWFhEUzxrsiUR5xjsBS6RqOpQqsLae0k10d2&#10;wsC5A9AOgrmlO70By5dhya/p6XTxf2KZkibCtKm4e+a0NW1QRAutpujwFhWOPAb6+grPSSwsZpXm&#10;vRFcY8xomGDx1AXqa0F1211Ao675EKkNn0HbA6VnJaCTUX1sWtLvJb2J7rUNsMY4SONvlXHc/WtG&#10;/wBa0hrZIZrmGWFY+QIwFX39z71yusarHNCRBai3t0wpVeF9vrWPaWrieKWTLxRNlTIPlPtjvWfM&#10;0Jp/Fc7S1zdaTFKzwrbs2Ioyo3Ads+lQvp8jRTXE0zGGNsxPvKNu/wBkenvWLea/atcC2gZWEQ3X&#10;DxjJUev4UyDW7OW4fybk3cPKhWk2h89+eg9qFMFO5Jq0atqEN9bafPNKHG588Pkckk9q0NU8drp5&#10;js4LMSDbw6rhhjsT3qG71dn09LWKOKAIweTcCMj/ABrIlvdH1ObzJGnkn3E7I/3ZAHox4pylqO0Z&#10;PUsapqVsskep317N9sm+ZLEx7SV/vFieR9KW11nXNcIh0+QLDG4Cu/yjceqj1NcSkkPhx57/AFSH&#10;dLdhhADJ5ixpnksT0PpjrWtB4jFzosNxBb+SIiWjUMCfbilJdRO3NZ6ne3qW+6e2v41gWQrFIxOW&#10;LY6/T3rz7WPD154eu53sI1kaTkPuwq/h3qWfxA1rAb/VNyTDDeWzclfek8QeILjxVoBvLSMxTRgL&#10;HzjJz96nGTXQ0jJr3WtDmtPgvGtLq6vlgOQ2QDl19KydJ1bxJql+EhgaSW3wBIvDKo+ntW5apdRR&#10;XVnJMJ5nTdM8a8BvQVS8G3ms6Ut5HFpfm27sT57AkLjoRjvWkVe7aHy3T0Oua8he9S3j024J2gyP&#10;IMZXHP159K6S/sfDtzIEuJn37MujIMbscKK5vwnfJcTST6xdCBw4jt4ypYAY+8e/Wuyt763S1mj8&#10;uwuyT/r8Fm9+c4pRag7jjNRdk7HLTWdro+rpcaTbhwyjzd8gAPqABW7cagdWmH2390oIBSM4IUen&#10;pWfdWenpq0N55jsGQ/K7bV3D0qrZfbLrVlVUPlqpLMDgY70VWpbCndyvc1r7VbCa3W20y0meZDlc&#10;jrj0p9lq15bDEtvEscoyM9c/4UyC2jh1N0tG3Nt3LIeBn0WornRWdI7oTTTMX3PnnLDog9q53Emy&#10;fU0tRS9gv7Swysk1zCG2qvyqW7f/AF61/JFnZmRZC20qrt1Ix2Fc/Fb6l/bEaTF5ppVBcjjOOwPt&#10;WldSyNCLGGJ3JJ3BPurx3qlcfKy9pGpSak7SSIrJtIZduNik/wAzU5t1WOa3NnDGspwSAMsB0BPo&#10;Ko2dubaaAXUwh3bWVV6NWpPqVg2nyZdjMh2xoPvMO7H0qoyaFzJOwllYQxwSP9mgWVySHVuMf0qG&#10;2ihuZGkEDMVGDIM4X1qzpc1rdWckt8/l4cMMHHHZBSX1zYx2DzzTyLG427E6EDpiqvpdici1cLYh&#10;BFBE8zbRghcism+037VKn2qELApG2NuQQPai2vDcx77cOkWBl8EA+1TyTswaZ1eSTGMluABSU2Cb&#10;RW1vRNH1K1XzNOt7WHYV3Ku0uazLbw3osfl7bOIQqMNGRkH3B7Gs251e5ub/ABNDKgTPl9wfwqbU&#10;PEW3TxIxCMhHzAYHvmhzlcfPU2NzTtKWa+jujMw8lxIcqCyleUHPWq2sWxXUD9ntxFvnMhZuG55K&#10;g1BZeIoZYiYWSZghVCRgZPcmsy3vIzIbjVL5y7S8Rg/dHY0nWlYSk2a95Y6Eb/zZNNjkd2yxkO4l&#10;h71R8WaaupW/zxupRQsbIcYA6Vehmhng/dqpjPywhuoHr+NXmt3MYWaRmjPG48EfShTfctT1VzzK&#10;w8CX9jcWlxrEkk1lKWljWObJVieMDsaoeKLF9Gupn0ue8SIRho4oF+dmf+Fvbd1r2Af2UlwiSXQJ&#10;QYjY8leOtc34o0aw1Z1kSaS0VRgyIfvt6/jWyrA5Rm7Hl/h7w5Z3Vx52sSrJdzsEba2Qhz0ArvPA&#10;Pg2HRdI1SezuVnuTLlt2CAn+z75qhcaHfaG11qUUEOqNdQgr5jEPEyn7w7dK5vwnrt5J4sMmovd2&#10;1tcIwWOM4y56fWtFJtXREo1YpqOx3s1rpupO/nQ/aIB+8kDptKuvHX0JqreJpFjPYRzaOYEijwTG&#10;u7z3c8biegHHFT3F3Z6PFf2WosyXDKJVL9ZA3QD3NX9ejkvbfSoYJY7cyxrIHR84A6/Wlza2IjJ7&#10;GA1lqum6nHqFhN9rhY7hlceSf/rVHqOl6e+krr1/bzi8kcLFcMhPmSH+EY796Ua5c2sNtYrHDPNq&#10;Esirz80YA24x2yea6vVbDU0utDm822gtNOUGGJyDlsYY4Hc5oi1fUqM0uhxmnxz6XN5XmSStcOqs&#10;jdXLdTz7Vr+dFa6xbiziFraC43PK3JdB97I9K2p5bHcbIaIJrvGUkkfOG6k+wxWT431SHUVsrODS&#10;HtzCm2VbZedp6fiTSt2GnCW25qPJHHp9/eQXMk0pDyKrD7wJzknsAMACvEPiX4n8yZreK6TLqDIG&#10;bgN3Fd1ruszeHPDWmx6gdiumyZcfOgBwob8BXz940vBeeIrjYyGNn3Ar0I7GpjTcpCgpLRnonw71&#10;/wAueS+W4EdvaJ85kH7sDPT6mvQNO8c6JrEkUUW9ZZCwLRtv2KO7Z6AV88adIy2klp86RyDzMep6&#10;VJdWd9psEZ+0sguIw4EbchD0yR0+lU6Gu5NSDn5H09pGuaZHa/2kGme3jYiSU9HwcAgV00muX0Kp&#10;eqwRXQvGA25gpHGB6V80eFL6TUo5XvNXtNOtbS2OQGPPHAx3P+NetaJbf8I/o2lajqjt/p0HCyPt&#10;Lk/cAU8kA456UvZtamfs2lqzty013eveQ3EH9oPGDgtgZx0+uK6OyjfVtPitrx0g2ELMMh8DuSe5&#10;NcPpetahfC4nktbSO2sPlmdBjL44B9zXEaj4zntby8hs7hFmS1d2cE4T0A9CfU1cJcupoudbLUn+&#10;KWk2FpNe61pV3bW9vbN86j5d2Djbj3NY6fEfTvEM1h4b1XTbKBYPmJkbA3EdcH2ryy58Vaj4hv0g&#10;mkZ7X7QvmRKeJCG61T8c6JeQ+KJ7pW3G4cFGVuntntW13J7mtp1EuZ6mvp6aDB41eWaNbi2lkdYw&#10;v3Rzwa9i0rwb4ZvdS8+zDWxtiJd6nB6djXj3wz8Nz+INUW33QwpG/wC9mZu3oP8AGvedK0aPw8Ld&#10;rxLpY7cCOLfyJEJ4zjr+NVzW6m6lKKvzFi80vxDotnFcade3N+1yPMlEhzIqqf4SelR2esSQi5n1&#10;e9MFnAglMecudx+6T6e9dFDtuZbuHzvLZHWNViJ5TGePrTvEGj2VnbCW+sZbo36LGxBACqD0x3Pt&#10;V86aMvdn8R8p/FjXrfUtdu5NLtfsttJO0rHzSWlOPT0HasPQbi/sdTVtLZnfy98m0cAd8+wr2D48&#10;eCNL0+afUYY44Y0EZYbs53dvauJ8M2V9dS30miWKWVpqEaRJvBdhCv3sdzk5JP4VnOy2K5I7p3Nr&#10;wM2oea91deWkMib4ml4RHU5BB969plk1Z/BkWsTW6veSIsitIQEKt6e9fMsGu3VpHqNlIsl5CyND&#10;EHOzymzwwFdBoPxE8XWumm0YwTxRWwh8yaJiUQdMHPBz3rCpSk9UJRl0ie96XDMdLS9v5fOvWBKr&#10;k7S3bPsK4Lx6zQxW13qbQWcc8heeGNsHaDx8oPQ4+93rS1D4g6Drnw+u/sk0mnTwokbrKRkMEwSC&#10;PU54rybSvD6anptzeTa/mScB5EnnHKr0LegHQdKyhF9SLqc3bRGroviO51vSLrRVsZY7a1uWuopL&#10;cgCFGP3XPcZxz710uk6lqFnaW1r/AG1cWi+S0It52LlnLZYpgYGRjmuB8P6pp3h65vreaa3lieNV&#10;8yJt/wCAxwe1XPDmuLfa0mnW0d1Mk8gVXbkgE8kA85I9KuVO+iRSir2SPpbw54ltptMtLVr+Oykg&#10;BMcvl/vHbGNqj+taViYb+XzLoXMNtB826NCW3Y5+pNcFdM+m6vp11BY3DaTC8caNcqqyDYMM5x0H&#10;tXdwX6WOprpttd3N1aXCtISrhhEDzuIxWFuV2G6fUrz6RDcX8ln/AGfFJaMgdxcDOQOTjPcVxuqa&#10;fo9h4km1GHSzJKZUl+xwrw6p/GSOi46rivSbtrnyFmssOUAYSFeAg68HpxXK6npcuoJJfWtxPcXM&#10;jgA27qu5D97huRxRojFyktLnAeNda1nUvFGnw+dNbWRuVcx+UI4Ei67QM/MPrzVGPxjKzyWFiZ3Q&#10;zHMe078+qr2HpXf6d4c0GLxLaSatpV21tHxZ3Bc/cUYaM54zk9az/G0NtYeIJNaktLWC+u77y7Dy&#10;x80MUajLHt0z1qXy7AqVK2u5T1nULlW0+4syLK63ETPI7CTYq85I+6SOPeuet4mk8M3t14ctFisr&#10;lj9ptFLSFg2Tgt2J7Z9qb4vg16a6vLHR7m1vHv4mm2Pc4kiA4MgzgA47UaSviPwZqdhrdnpsdxaW&#10;cAk1iKKTfHPGBhS4zjPPUUKDVtTONPRszPhjea5cWlzeNbW95BZXflJZKm0pkff39DjjOa1fFVjF&#10;eXktvqmuSKYysSo0AYkMNx+ZfTpmsbwlrl6t3qnl6ZNPo2s3RFtHHiJbebO4AnuccVoatBperLZQ&#10;2uoi21G7vZIrhp2KRowHPXg9BWc4yU2OyTWljs9P8M+HZtFtJIFEFv5fyTq2GBHVDVfUdQ0uy8Ua&#10;cgmgmutNjLbVG4MjjBBPc96xJdPs5/BkFjpWunzNPlJu5CzeXO/og/ve1TR+HHs9UTULqcQTG2JY&#10;BSGYFeASaw9WHNKT3K+mC3sddks9PuXiXzmmkQ870JztGfrWr4wk0aaeygea5mhkRl8uOXY7N1wV&#10;5PtmvMYE1Tw74wnGqee32xMxntsJB4z1+nevS3j0dorCFLeaOVwXiJjJZR3/AOA9DWk/cauJppK7&#10;O20HTNPvvDcdlHpEFpdKBJ5EkglbyjwG3dc561x/jW11bS4bJNUhmQ/bdgMWdrD2I6CtaWHUG0y1&#10;a3TF1ZSiSO7h+XKZyY3HccVZstWstQ1pbiQCWxkgZXjAIxKxwx56Htmsea7uyudX94r6lp6atpdx&#10;oV088bJjL2p35VhnC/pn6VTsNFuNG0zStIiAubeOUtJ5yFQykfLxyOvX60t/oOtR2DLpviKIP5o3&#10;Q7gjiPP3VPritSOa+XTDFcboSq5Npv38H1x0z7d6ltrQE7LQg1yfVD/Z0UWkG4jWUq8UsW5VH8Lf&#10;QZxUVjdPbXV7peqxQWtuGDoqL8m5uDk/07VBZ2sc2nxSINTaMuZVtZGwWXpgH29OtZfiLUprLTdP&#10;vY7drhPMkhd5VwSN3Cke3Yn1pxXQzeh3dpdQ23iW18P6lFhShCSKzBTkZU56MKo22j2cyXWk3hwr&#10;zhvtA+VYR1H0x3qLR9ZNnpYu2VGsoHXyyW3OrAjJDHnaCa07nULXUtLnvrW6AvZ5h8qLujkXPzED&#10;v3pN9CuexT/s2VrIpa3VzLB80Mi7Q2/jrknvVVtEkNu2n7JPs0Nmd9s7n92+Mhh+Iq/FbR3NqYpJ&#10;WiWOTdG6HDMM8qR2qSeMjVpYrrzPLePKyoxYYxwePz/OktB30OW8JvrV94bkv4ls4dPt5irM4DSM&#10;wbBKqehA5ro2s/J09CNqBo8ySITh0zwwI9R1qjpDSabotxDNcxSrLcKYZYQCsZxjay45JPert/ZT&#10;okEX2GSGWX+A43KccnA6cdK0dt0aXXRFyymm02K1uJrhptOa3dWcjDKVOQPpz0qe+XEVtffbDIl0&#10;jiGSJvur7/8A16wZtQnhxAIXlRFzEk0Z3uemAOlM1JrKylLwTD7NPIEmWNCroex2k/LzwfzqGzNt&#10;rU6Oa0uJI4bhbhZZ5FCLuUY9eo78Vmx3FmdHubyCO7VROYvtE3CIwOCo/HvVbT2ddet9PhMefLMj&#10;RKT+DE9KlictbXF+FuYJbeQCURDesw9THQnYG5S3JNW1S70jRZpowZmCEhy+GcKMn6iuJu5NT1C6&#10;ilktI7SeZA7eW2FmiPIDEdGHvXcSNHfyY+1RSMBxG+MDPc8Z/AVWigjb5bi8hkcjy2IZQsR9PpVw&#10;kkFkmcT4n0zUpNYttQgjxb2b/cnYMu5k+X5R0+vSsS9vbeTwxqDwQNbHb8wWYhnPqq+x6e1ewXek&#10;+ZaPpIjtJEuFDLNASH+Xtu7f1riNF0C5sdQmeW3RoonaLMiriWNhzndzke1dlOopKz6HZBKUbJnl&#10;ngnSZvEemXsdx5ktlJMvzySjfDOv3XI64bkZFb+jarZ3GrG3TzY71T5aDBZA6HnntnFdgmi6Da6x&#10;d6bDHcaeJhiyu4nCxE9cFSM5z15we1c/H4dMfjCXVtGnN5HGc3+yPCl16/Keetby5W/dNYtXSTOu&#10;1rUtGj8QrZ2pW9Eyo6t5pjML9SrL0aqtsgk1S7befstrjzIpPl8tieAvqOQc+9FrZ2V5f2txeRmH&#10;y2Mm90ZSecjj2o8W2ukw+Lols9SIkupQ2oNcW7GOOMjsAcmufeQ7K176nNMYrDx5ex/Z7ua4SMkq&#10;VGRkcOpXjAPXPY1n/Gd9Xs/DVndbmliumAeTZzAw5457101nYprmr6hbW/2VJ4VIhmhdg9zHj7wU&#10;9yAOK0td8M6nd+FbG1uNIn1WIFvtAm+VkUDjGe49K0ulJNmco80LM+b9H0y+1XWbK0062kkvJGJj&#10;2H5pW/xr3L4b3HiCS31jSdbt7m51CCMZtLnDSoV+6VLHITGcgdKpXPw5k0PxVoOv+HpTdWSyqJJY&#10;gw8t85OSenpg17BrHh+xk8UyakbRotRexYeeq/63cBwa6Ks4OOhTcKUbXOL0y8tdXlS2tZ2spbaV&#10;lkHl/uiPcg4J9/wq5p2tQaNNqNh51vc2ds+5UWPKBSPvLnoc5GKi8Q6RoGneGhdWFl/Yt3p0qtcx&#10;AMGcH73BOCD2rkfjJd2uk6dpOueDtegY3kTGVojhlOOCynOCTkc96540HzadTzKlRLVSOH+I3imL&#10;WPEM8VjdK9v8oi2PmMD+IY9Qan0LR/DsVxc2Gs3UbThUm06/tpfMt2x95Gx0B/Q15z4b1C7XxRaX&#10;sQBuRN50YZQQzg5II7g85r2Hxhq/hLUvAt5qUWkWOn628ymI2waMdfmyOlekpKmlFFUuShDme56N&#10;pn2rStAl1Tw/Yw3NmAFltYX3GI46n2PWmaPLa3eum0v9HmtVMa3MSKhU+Z/Eq5459OhryG0+JWrW&#10;MsNxp9xFCbnEdwqptwAByR0PFek2upXHiqytYj4qTSNQtTuiWRDloj/ED7HtXNJSV7l87k+axa8X&#10;+Fo7XWmfwz4n/siW+jLz2d/EY1kA74HBGTg1xvwv8UWGmazq1prSxxXTb8Osh8tmHYEfTINX9O8Q&#10;3k3i6PTfFctvdW9kzxfaJQNj7ujKwPQ+hrzfWtLt4fibcxSyfZtMmvjGzRfN5akD5gPoaVOPPeMh&#10;QUpySfU+jNA1jTNY8PW91DqCSXMrGK5UjoxyBn1471X1m5SS0m03U9LzHCoiZ9+9m7bkJ5/OuK8K&#10;eE5NL1ddE1qeePQJmP2DUkQrG7HlCzds+hp/xFtfGWk3KakJY5tNWEWwnjmVw7Hjdx0rCVJp2TLq&#10;0ZQaUTsNa1GDw/4Xtre3ZbtbdlWOaaPDTKW6EH0qz4jvv7P06FbaO3l0u4RcQRoS6THqqZ6jPauM&#10;+G+tabrl5LoF5dSSD7IGNwW3GKYHgEEc8dx0rr9d0y+upLGxtjDehHEjFJ8So4+66E8Y9Qaytyu0&#10;iJQlbXdkXl2OrGTybmC1v7iBrcSTTeSGBHCsnrnNc94e0fXdJ1uNI9W3JaYKwF2VHQ8MYs8HHpXV&#10;X/hWXULsXN/bzafeEBYgjqUlfHBJ7GjS9btbe7h0+70mdkgygM6FSkg5IU9x1PvQpqxUWoS1NC9j&#10;t9a04RrLPPIJB+8ZQGWRP4cnnmiwjcz6ZcPJNHe5fCFd4Cns2e9TXNnb6yUSPTYYC4MyzCY+ZhT/&#10;AHRx7+tYd3p+ttcSPEYhPBE0ts0khH2j2JHp71nzXG218J0Kavd28jSWtpPb20fBlaIohb0yMgjr&#10;Vu7u0td8txYI9pMVZGxtVSR+lcho2sXGm6eT4kgMnmxkSRE43KR1UjuDVuy8R6ZcaOYoLu9eETqZ&#10;RKCw29skcflUaija+pstcapaFbi2ghtoZWbaFOSmOw/vZFSPb6Cts5ZTai8cM00Z8pGboSfc+lRa&#10;pfR3TI9rJ5cKRfI5cGNm9VGMqfrWQ92rWoiuphHPbyKyoCWJPsKzcpJmjmtkYviLwyl7HHHZ6x9n&#10;to2PmOkOfO+bg5HGRkfNWzpmm3Hh7SEspnW8SSXmW4m2be4YPjPWrMmpzTXUlqy27lwHgPl8t9f7&#10;p/nVqbVU89ZL+2trhox8yyS9D/u9629q7WZEZK2g17HS4ZrrUru4mQ3ACTCL95tP8Lc9RmsK6tvC&#10;OiayL7UrjbPcYaKdJC0e4fwup+7n17Vo3+qNJapOrWcCK4SeCDO9wf4trZHHfFcn4o0T/SVuoYkv&#10;oXJWeFJcsy4++mO4Hb2rNXb1YpSlf3WemW99oes6Wxs5fLlVSygHerAdcGqOnyTtBK1pC8ZgYENt&#10;DAoevQ/pXH+Cv7STULnR7O4tAIYd9m4j2PMOw9M9j64q/pXiSS01GSy1iSKC+l5EcR/dyqP4SezV&#10;PK7lS0fqdPbWumXDSSJdG3mXcrRF/lPuVP3fp2qpeLCpSGWwjupCn32XcMdjntVHw7q1vq2qzzrZ&#10;+UNzQlpV2kjvn1+tReINWOn2LwyRQRJEWjjn34wCeEdRzj0NN9iJqUUrkkNnqkMkGoW9/DtbdH9n&#10;mJUAH+En+WelWL8NYRrNOr2c00mJV8/zACePpj6c07w7I1xax3CzBbpYhugl/wBX+v3v51SeCbUD&#10;qS3nyz2xEq7Yzs29s46ZxT3E01okV9YktXcWbarqTXBQvG0XzcZ5Un0rL1vSrme2udOT/iW3lyqy&#10;QzSITyON27k5/wAa07ax8O3V5FrCW5acqEZopCQnHRh7+taF0jeXBeNN9ia1OGEWXSX356dqqKae&#10;gRWh83+bqerTtGPPFuW5JHH/ANer+o6e9nYtHbRLG7rtJHJxU1x4iFnbta6Whi5+baoP69BTZr5v&#10;+EfMlxfQyyygsqQckfX3rvjJpKyOm3vnkWuQtBeOrH5txz/jXpHwi1qO28MXumtAiyufMWXjOR2z&#10;UXhTwPJrV2uqaknm2snKgPjd9T/Suvh8Lxaa1wthHtZhu27QwI9qjG1oOPJ1DlUppxexzth4RutS&#10;kudcvL8BIT8sSglnYnhB9avXOnTJaF2K2kmPnj3HOPTituCY29ta6VbSF75pDK4Trntn09Kbq9tc&#10;aXY3DARG7Od0rNn5j6k+npXBGcm0jdxu+aW54n4xl3XzRrPJLtJALDA/AVzTK1buv7f7Qk8u4N02&#10;fnmxhWPcL7VkzEn5emPSvfpx5Yo56m42FRtyTT2mZgELZXNQOzAbRxRErP1bFU1cxPVfg1a3F9bX&#10;enyMkdnOwZXJ7jg4Hr7V6lpmh6f4P8z9zPI0pDAgDJI9R6V4N8Lr+4sPGFg0MbyI0oDxhSwP4DvX&#10;0VrmqpqUB+0olt5fytEnzyKPcjpXmYi9OpfuRRm+Z05bDbLxNHchzDpvyo3zOygge9Q3101/P58l&#10;xJaxRuGLRp8zn2PXFQeHZrKwtJPLmZSzlgsi/nmrrXq3NhJFYotwhzyw2qhPUiojLUEne1yqft0E&#10;zajb27PZFSFeVOB+fXmsHUNcvbW42PIt28zbiY4SzD/ZzWsviIR7rK8miutrBY1yTux6UybUrY6g&#10;LpYxCFUhY1j4J9N1ac1nZoa5VdSR0Gn62uowRW1rYve3McQLsi7Y4APU9M1pW813LdQPp01pFPg7&#10;pZm3RRnvkHqaxi1u9lFYwlrbzRulSF9iyE9CwH3j9aqf2FNDMJ/9Imt14UGTZ+JPpWbt0HCKktDa&#10;8WW+uTSpHpub+SdQrwxIUjcDtgYOK3tF8J31z4Ziufs6w3w4ltSAixAHtjqK4zTPEF5bat9nGpLF&#10;IBtjIGUjA65btxV7XPFghE1vY6x58xwpwcqPVie9PnaWxXtHF2sbmqXU7k286sXhQxRPBhUjHf6n&#10;3qKONY7GzMSXMzquGYDCAD/aPuar6XImp6PHHcMWdcsOOXPoq+/vVjUtYhi042F5fIpwCyRru8kj&#10;tx3FLmb1Jck15G/c29zdaSVkkCxRpzInGW7Aep+tZOh2du+nzC6u4xcO3lxwKvzAf3iabYa9aTRQ&#10;2KO72kabWkxguetWDeaU3nRWflh8ZLE4Jz3J/pSuhRqK1iFZ7S0WaxjaaSW4AErEZG0e/UVRty8S&#10;+XY2u75vmL8Vf0y8jhmu9iwvcsgTeyg7Ae/19Kgu5liibyTPKwODIVyCe4pF3500jX0281a2SOG3&#10;1FbZLhf3xQ8gDqM9hV3xFdaTBpqG5vJ4ol5aX77N67R2zXnWra5cyKIZs2UKt88gHXHTiqmp6l/a&#10;Wgzq1y7K5CDP3nI/kKj2lmZKE4NdC9r3jL+3Y4tN8OSMtlHOruxQCRwDyM+ldfCLu/tmnWM21mcK&#10;WfGAB1x3z9K5rwdY6NYaBG00YjeLJeQvyTnj/wDVXb6VIt3c28l1cNb2aKGVtoBZQOw7VNKXPK9w&#10;la5ia3qdrDcQiDP3FijZhgKO+B3J9TVQXdnJKZNjTyLkSuVwmP7ozyW/lWnquo6HdAhYSY95Bl7g&#10;DoBiotWuvJ0eKXTrOAKq/ecZ8pP7ze5rqcb7FJK+ho2V0sum+Ta6THFG+CgZQZI/x7msfVvCDzNi&#10;ZDAGO7G7MrjPIHp9akl16GxW2kjVWvQB84+4c9GUelZfiLxRrGnzx3dyWSeUFlA+9j1HtUXadkVC&#10;UmrJHZeFtNkW5e3sdOS02xbN8pzsHc/X3rT1i30+3VLb+0DIsIz87ck9+n+TXhz/ABPvHvUtYLh4&#10;TcOFn2y7Qx/2ielddH4rsTCLWRQ+4hHY8/lVWnHoYxk1LY6q+8jVfs8MZC4Py443sOhb+g6VNa2N&#10;yzyWEKxzNMw3yyScjnoB2qhe2zNYxSW4VZcAptPC1XkuJbKXzLSOWED0OfmPUUKUjZ81ro1fEyar&#10;9h/s10HlROW3BCxz6gev1rjdY1ie3aK3uLuSeckbMLgk9gAK77StRNxBMbi6CIFCt7t6VjkaLFqp&#10;1EhDLgqu4DNU5JqzKhKMl7yMzw7LDcak135SXF+pyYGHMRFdHefZJCsl0gd0+condj7d/wAa5mTV&#10;NOivZhpnE5ILso4H41zWo+LVh1CQkuGZgFx8xz61HK1sZty5vdPS7D7dbyJJeNH5BLMqHsvYHHer&#10;F1HDqw8jULeBfLXdDEvG4nuT3rmPC15NrF2We5dIFXcAT19jXd2VrZTxLuAnmc7UAX7q/WiF0yoz&#10;cXfY4LxR4TuIzbN4btcIsgI3Hq+cnB7VvxaNqEKquvz2Qmnbko+4xjHTHr7mujvmWG2lghmWN0U7&#10;WUfdP+NcRpWkahb6i0t5I83m/daQ54/pVVaSqK7NXNy16mlrF5q8Nv8AZNMt7aO0iTHmv1Ueij+l&#10;N0o6leBLGWaSUqN5dsIg9uOtad5ZxyKrXkxdduwIWCgH6d6gksbSziAmvZHjhzIVHQr6Z6iqjFWI&#10;k0/Usm/vLK3cKftEYGESDnn0WuI13UPES30ge3nCcFvJbHkg9s9zRceNrye7ey0+zhSBCfL2jaVH&#10;v7mq8Vp4t12GSxsckykmWRnwFHriqUQhFt2aPHPG+sXQmks45XQK5DtnLuc8c1dg8BajHocWqyD/&#10;AFwDdST+P+Fbl/8ADzV/7agWWOM4PAAzlQeSf1r2bw1pGmwabtuLqJoLVl3hpMqox0zXROpGCXKU&#10;4qlJXOI+Gnw90uw0cXmsLAZpE+WULliD/CPStuX4Y6TaTQ6zD+73vuVWX5iB3xVnVtat5L9YbOaB&#10;rVXwqxdvYmtuDULi+t/Mup4Y4426t91R2UVj7afMJVpRuuhSWCCZUaOaRbaJtpTn58nt7UzUYtSm&#10;kMNjbwQ2kBBEgUAx57e5NWL3UlabyrIKJCvDkbQPSnQaJf6Zp51K61BXumXcIG+ZQSeOP8aItXFC&#10;Wh4v8YPDNzBcrdRWrMjYYbhktntx6133ws1DUrjRYNDfS5tPtUHzbs4z647V00Xh28lZtQ153mLn&#10;cJSvAOOFA6YFXbaQLItxZ3EZERw7MM8jsfatKtSDjylVpRmlfczNS0KHyFjsbRLS5Vz5czsdxb1q&#10;jJ9q02FTNM4mdiPNUBQ7Y5Xce3tXU6nqFm93bzXVwkz7gwjHUH396p6hcSXFpLJNbWUk6lhE86l/&#10;LB/up0B/2jWEZxehPPCWjMWK/wBDF0Zk1L7bqUq+XcEoP3S+lZOt68r38mXjjtLUbYgihE3dydvU&#10;/Wr2kT6Zp0Rgh09rq7bcrOq5EhPc+pFZ0ui6CVvb3U/NbamY4jwiuf4j2/Oq5VcOVPS4t14mhutA&#10;aOXesTMWWQhV6DnAFYGjyX/iFZZrWeWW2j+UI7lVB6c4rV0rwfbzW8euM8Rs3jKxwEk8Z5wO1XJ7&#10;+507SV0/Q7O3SGPmTEYyST95iOpPYVDikHKoqy1MQadqtn5ixwBhg7xH1cd8nsK6/wAIQeHktZLq&#10;G3W5dF8xwUJyQOF9ql0+JE0lWvr7zZSv7wIMAZ7Y/nTI77SbNpLW0trgx8NIyn5c49am90S5J7Fm&#10;fUre405ribTo42nbDt3UHsB/Wsk2OnfYpHa2eSd3xHGjnf049sfStG/jkvdMWSW0VLeQgxoeNxHo&#10;O9V7Lw+t8GYXklspGEZGIUE9s+lStWUr9zwHx54jv/7Sa2kYPLC5ATcSqc9K7jwFb3lr4dlu5rwR&#10;yXKHy4jgsQOp9q3E+EWnXfipRc3pmsQ+XZQN0rdcfStS70PRbO1udDsMzyPKdiJyQo6J+fauqp7N&#10;xUUbTpQVnFlXw5BY3uiXtrqqR3WrZAilkORjspPrWhomkvHam8vmMV1uMZDPyu3/AGRwBTfAfhHW&#10;BczxwiWO0T55PNb+L1GfT0ru4dBsHjd9Rlkll2mRgDgMB7+vvWDVtGZu6dmzgLi3vGsrpRLFCWOT&#10;Ii4JHuRzWSw1CTSpLWG6/s2zlUxgA5Lv6DJyPrXX3NzpLCSS2R5IdxPls+doHVc1WfUNK+zW9zHp&#10;q3MErgkMuCn0PoKcZpIfNFIwbXQZ9P8ACbQDVC6lNwkJHmL6gnuKt+F9RsFX+z3nitk2AllbcM+4&#10;6jn0roDd2Vwv73T7dURwGbgZH0rndZ0zTX1B9QjtnivI2/cRIuVkHcn0qOdTdiNJ+TN+yl0/V7xb&#10;aOFG+yHczu20OPY96Y13pvnEWbtGgYrKzEgLXN2Z1a51OGKWEbUbLEDHHp6V12gaTFfa1c2t6FZJ&#10;OV6BOO5pNNPUaTXxM50apP5p+2MzwI+2OT7oY9unWu40jUYE06ETN+/JOExwo7VWu9PsGuxbPHYx&#10;PD80eQCcDqTU+rtYWOkK8rQnGGQocD/JobVyZKnvFkttbl75mLB5UG5jJLgBD6e/tVvRppY5P7Pt&#10;l8wRF5HmA6k9FB78VzumGByL43mIySSrDqcdAPrS2fiK7jkMlhDKsm/5FAzlgex/nUc1gTb0L3iW&#10;6uU1AXi2yfu0Hlxs2doI5Jqbw1NZ3VzC86/uQd8rHq3/ANasOa9lubyW+1EgNK2/7OnQkHlT+NXm&#10;t4rPWvOmZp5Z44/9GQ/KuRk//q9qd7sbStvqW9f8QaTaMY7aHzhv3PKe59APQVHBqC38bBYklTYH&#10;LZwEH0/pWOF0bzZ9kYD79wU809tn2Se+j2KkIBwOC57AepobBJSe50D38nkJDtWKJSGfnOT9afca&#10;hYwoA12EP+weM1xc2oanfxeRLBJBHkkfLgA1rx6TaQ2EKOs8si4ad2X5VPoDRYpQa3NU30c0iRW+&#10;1o4zkkjB57mr97oej6lp2Gg3EoBtX+8O/vmuNgkaXWZrC1R03xmVVPUgdq6XRL6eFovtA27jtIz9&#10;2mrxYm5xZOvhGCDTGks8IudqoTnPvWAnhGIRSyTXUzbWHmfxd+QPet1tRupHjtIbgtEZC8hx1x6V&#10;etWsFjEbMF6y5Jzk0N3KVV7s57WJRJcR3Wjwi3hVhFFFIeVUDG5vc1Xs9TM0kbPJIyvhWAOcc44r&#10;Su4YLnVC/wAuzsF4APtTYdHtrOUxs5jlkYAc5XrmokhNxkNaGwupJI7Pzk8p8GRmwCfSrEuihyxa&#10;Uo8mMoex7YFLJpz2yTi3I8sjc3OOfU+pqrbajcfalFxE2ImLMGOS2Ohpid1saNx8r+XcR7yoCJ6E&#10;evvWPrlrpd9cxQ/Y442t42ImC8n6e9XLPVCrgXmxWc7Qu7oPQH8aoy6nardNJEm6SFSiMV449afM&#10;7CjJnNa1ZvcQrqFhHcXN/BLG0qyLu3+v4YrpII9GTSpNZmhvr5bUGO1tAu12kboG9Fz1p8Et7dab&#10;cXFvEkMz4WPHBJHOT7U2SbUH0tnjskW4uk4LyZQHP3vY1pGZUm0tEcXcWd3pV9btfGIXUqiSQhhm&#10;IfeAHp6c1vWHiCw1jyI5UlhW3fcJZuNzDnP603TdDtb1JpbjzQAwklLjMpmH8J9VI/SsW008TI0s&#10;NwVWWZiIlGWBJwAw9OK2cU9TGfvb7nVX0VzfNFfafLMzSHCuOrD+9UGn3kukz3CSGRppcl3kGTEM&#10;dP8A6/vWjpM72elLJffuC4IaLPzKg4JHoPSududRvf7TlbTzGEuFEasTzl+ApPapb0J5l8Jp+LNB&#10;TxtoS23nQRBUWG3RVy0hzlnJPNeGfEL4dXHhyzkulka5iilMbyBcBsHkjNe4eD9dtdA8Q2sd1Gxv&#10;LPzIZYmfKliOo/CuU+LHiddfXUYzd2VnbxgRQ2bJh2Ynll/vH2rooVWlY1p4lx9y1zyDSxY3GjPc&#10;LHtt7VvmDn97L/hzRPp013Gk11NFAJI2ZFU5Kgeo9ajstPRtSuYbO3e+jjfc4LeUgUDqx7Cqq6jc&#10;+bJEJkMe4NI2AAo/uj2oe5bTJNPsoZBIsUD+YU/dmTjPqcCvSvB0V0dV07xJfyG4ttKmhjjF0Syl&#10;ieFwe/oKy/Cy3SxIJLcxQXzLEGVRuaIsN+CelbHjDVbPSUn0pmVZrXV4pFWI74mVB3PrWcm3saez&#10;XY6rxH46bTYJLuXSrN9Old1lhI2kOG9v4sV5P4k8Z28PhfxJdx2C/bNWuVis5HXHlRd2x3OOlani&#10;q6sbvQ2CWsq/atSaSOR1yCGHO0DpjpXmvxAa4n137A0ymGxRbcKP7w9vxp06LE6fKQeCprOMXYuW&#10;CsqAxH+82a6FdUnuZ/sOoO62URZldYwSr49e4rkI1js8KoJOQTx1rU0gLezBbm4lSAEb25Y+wArZ&#10;wdyTprWWP+0Lea2mMcA2x7R8rFRySSPevWLLxG9rpTx6jqDzT3wFvAkuWSIetcBod54WtLwW93me&#10;O3UQruTJUk5OB/GavTPceKrYRLHbaaiyNsZfkA2njnse+KJJCSU3oeg2U11p4S1WZ0nscIWj3Hcp&#10;+bzCT7V01l4oGuWKol4ZLsJlZpVHyDPZem415945kn0WGw020lvtQlMKvNPE4i81uBjPWpPAnlx+&#10;Jy19taSP5xZ24yFKjhX988msW+wciepJ8VHS80uTRdQuUllMis7O2Sjf7WPT0ryu68VzadrI03wu&#10;ZJzA/lLckcsu3BAXt3o+JWp69L481HSbPdbzTXRZYowCVZq5vzbfTfFEUOkx3AazURSs7fNJNj5z&#10;x2z2qkm9xxg7Wex7D4Y03wxNodit/orvfzO0tzsY5kLNx7DnjFdhJ4J8H26jTbqznF3Oj/IzYWE9&#10;RkDqBxXlPhjVNRs76R7q3eMx43SSOW8sZyP3fc13q+LbabR7g6hcGCdlLRzyDLAD7wB9fahymtDZ&#10;zqwVkeP/ABI8OzeHb5Asvmq+SyZ4GD0I7+tc3aLLfSqqxlEEeJCHPT/DHatvxprl9rdyZ1haGyVQ&#10;kCSLukKjuW9+tY2nXc9jJutwh3xmNt65GD149atRla7RFpN3aO90TRPBMKw3cpubixiA3qvySTuf&#10;7oI9a3rmx0vTZdKv/DWm3K3Al8xo5l+dueg9OKf4Xi3aLDI8KeezIdkaZb5enX1HavQYIftFvaR6&#10;nY/ZrqZi0J5DRkc8/h2rBzdzpV0tRiXj3yvb3On6hd315K00doWLKnHTjoB612fhbSdQ0fVD9oi8&#10;mSWJWyj7wM9vx9Pak1K6eztY5pja2s0ke1ZbcYkZQPu7u2etcV4p8bTaNAtqNQjlaRdzCKL5m9Mt&#10;3IrCTvsZOrFaRR6/Ilxa6ZNBPIrXczbQVfIG7gCuKNlqulas8s8YjgsV8sG2lyZx3fPYZqv4S1C7&#10;17S7aSaFrDdtkhV3IMqryWJ9M114+yXG6481N00brKqttUEjpWPkzmna+py1jq8Os21iiWDKJ7hm&#10;iY72zt6lc9aX7Dpfiqy0y8vI4rgNdyB4ZHIYAKQDx05H0zUF3c6t4X0P5bOKd4YvMtZy5DLk88dq&#10;t+GrF5LhtWurOG0n1CFkaJWLeWT6Dt/9el8LuEabj7xX8QeD9NXTYC07Jeovl+eQAMkcJnqQFxWF&#10;H4euovL1Fr6G5EiLZ3cLpswqnsAfn/nXbyafpckMl4JLm88tNqIRuBI68Z5qrMunXV1aeRHGGd1Z&#10;oJlIIPQjPTOK0c2xxqa2e5wXxW8MaLp9r4cv4LMyPbXJluoLNykTKPuNjnn1NcJ8O9Abxpa6vNNd&#10;qitetLEshDNGyjI475Wvd/GlnNPo1/HpfkJcC3FtHG0YUFWbJJ/A9awfC/hrQ/Di2sWmxXMN6V33&#10;JdCRvByML7d/rUuouV9zSlKLbcjy7xJo2r6L4etY9NkvXs4rnz5v3W1Vk69fStjT/F0OorFbs9w9&#10;1GuHuUU4JYYOSen4V6lc6lb6tO+hXirKk0hmdfJwuw+g7YpsHgzw62piW7uBZROgRfLAQMwOQTj0&#10;9O9ZqVOW5EoUnfm0PIfFnhLXILD/AISRZppJrWdTawzDcrJ7nrnPanaZf+ILcCPULi6sbVLMvE8i&#10;AFbvBYoCeQmeMV7lcXm3Q0sLeIXvkXOxTPj5iD8rflWZqXh+11rUbWea2e3eBz5peMSJIzcD5T0F&#10;U5RfushqEly2PM/B3jOWCxFzqOpJcb5Y1jTaFD4PJwOlSa+TaSWUOj2twlw18ZpJAQ3mIckZzwMk&#10;49663w98LdLjhu9IvraC2/05nF065JiZs4HpjmtC+8Kw26XselWO20nkSJWnm2qiqf8AWBT0BI4+&#10;tR7OKvYn2EVszBmbTpY762PmTSTOjlBE27cByg28qee1Yv8AaWrad5EdmGhiupPLgDEO+4Hox/ka&#10;7DTNKjUW/iG1tZYb+1nYTJ52DcoeAQvpxyRV7RtPg2XdvPCktuw+1RlIlkMfPPPf+lTGKJ9mr2Zy&#10;2lLrt9Dfw30jDUFbfbgSHK88kDvx19q43xjqGrT6oLWRp47Izh2PQSYA49OtegeIvB15eR2M3hzV&#10;ZHmabzpXkbEgj7sozyR6Z5FYPiSebwxpz3GsyWmpWk8jRINvy7z0P+z/AEppJMnlS16BqGpQ6J4U&#10;lu5nJkjhZ1OQySI3BUDs44OK4OX4hfYtLtbaxgSG5jc7trEEoR1GDgHPJru9Lh0XxD4YfS/7Nt7u&#10;4G+6dQoR0GP4ectjsR75rzzW/AN/4P1Kx1O+s/tdleBfniGV5525/hbHrWlOlCSvIao+1kz03wV4&#10;2truKCG7W4vJplMI81gFMh6bW7nGeDXV6pIIrF7mKMwiMGMnbk7if417fhXj/hbw3LZ6XLIyeW0t&#10;8q2skhJwT8wIHqPXtXqEd7dXkd4v9mtHdMixTxCU7JZBw8iE84OM/WuerTs9AqUnTRBFfzLNJNFc&#10;GGe3wskMCggAc/Lnp1zTvEOqarBrVnfTTT6jFtX5imZDnpkrx+dS6DbieYi2j+23EaGJdgL8dQT0&#10;PTiiCVjdPp1xcNpkj7Wt32EFcdee4rNXQdi/dwQXGm2Gp5EbGdvJZx8sb4+7uHP4VgCKGKM398ki&#10;aiuVktmcBHOeHB4Lcdj2rp49NbUPD2pafeXAjSW5LxpCfukj7+OozWHqGnRyaIn9paQXNrGNzGQh&#10;58HCkKeufTtVaFyNGxnm1K3ZY7rN6ih42UIgJA7Hg4x2NTzPbxRW8ly0FtfTJt+0xz7tr9iVHvxm&#10;syzjsdP157ibRNQEM0OyAEApBJ2Oeo9h9arwiS41iNljWOHP3FwTKT97Geg96VkTLRKzOhkuIrNp&#10;3vJoI5ZkJ3xDerNj9D6VSMMq201ukKJ5qDJlUDMnbdx39aWKZobxYW0m/jSZ9qySIphOOnz9vxqG&#10;4k1icPaB42mjHm+Se6A9Aw4JHanpcz1bNyzSafQbS7WFIJ7aTy2jWXBGPbqRWf43srHWdNljlvZb&#10;SaRxMGjbGCBg49qSxvLPVoGEUAiuGfEoXgSkDnH41m+JtQks9DS9sbmMSRPseKZDgZ/hJ9alXvob&#10;O/2TnPGajS7cW1sLm9ljjjaF25BA6gjua6bQfCSNolt4nhv4UuJ7fzBaSKVXeeocnqR6VsaDPDdS&#10;z/aI2tZ4bdfMjJ+VyR/CD0JzxV/TWjTSLvzmMcZOAlxJ9xsYBB7e/wCFehRrK3LI2VVxi9NTgNS8&#10;NySeIIpYjdzJdIsmIZgxRh1Xnoufat3xRaeZqCRy6Tc3ccluuXt9q+TJj+Mnt7CrnhPS9yTQm8uk&#10;1C2hZlglVTugyejg8irEull1spri3mXZbFV2twDngN6fWrnKKd0Wqnu6nL2NxZWkJja0XRfEcBH2&#10;Gby8pKg4+9610mkzeKpNEvbzU/LnnSRWYZAkVc9SB1Nc5428L/8ACUWNvDxpOt6WUCyG43pKjNkN&#10;jr6Vi+OdQ8R2F7YXSwtNdugh1CW1UhdqkAZA6HvmpbUkYO8n3O0uZryztGul1PdeXNs8uwj5JAOq&#10;svY+h615zf8AjXxXY6jatDcXV1YRFQUkXMsGRzjA+YelejSWMjWMnnxxyeba7o0ZssznkAN9K4fS&#10;vE0dtrElr/ZEe+WVUktZcjAUYADDkkZyDWlPlir2MpQXPaZzPiTxjdalaav/AGrPY3sLR+SiRSGN&#10;x/dkIPUj0FeT3SWzq08V00do0nlvGJNzqcZBK9wa9T8e+GrseIY8WdtcRmLzojHF+/bJ+ZWb196w&#10;viF8PY7W6trrSJIks57MXIS5lCsW/jj3dj6A12U60FYSoxSujyS8EkN2F+dAh+U4xippzqTwK26Z&#10;oPvYzkfWuy1zwbHpvh221F7x1e6YMkXDKYz6t3NZOpxTWuitMkDKn/HurY4YHqR68VqpKSui1FPR&#10;a2IfDNu91e/ZrlJgPLLLIsW8L/vAdvevXbvTY7z4e6Xqem6fOL6wLNJNEp3MnQ/N/jWL8MfhxqXi&#10;DwuviXw7r0MF9AzRXdmZtkqR4++PUEV674J/tDRfDb6LexoiyRhVnEyvFOM46jgH1FYYirGNjqcI&#10;xhZnJeFPB1hqvhIT3c8xjeYKCV3eVv8A4iOp+vakufhLrFvpY1HRNbiuZbe4G63mXazqDwT7+1el&#10;RaVbQ3VxbSrNYske17R1AWNj0YEcYz0rRhu7HTfs9ncX7QBlMbHGSknbOOx9a5PrEk9A+sRWyM6X&#10;Vte/4Ru1S90uytNOkf8A0tVLP5Td2KjK7c88dKl3XlqL2zg1CwvLUpuhimAMcmRnhsY/lmtW+tke&#10;5lW0ZRvgffBbTbo5/l656DPpXkGi+LrTTdbvNJ1eBXsbuIb7aZyu1++0jgVkm5HJUqqUvdOqWx8M&#10;3GnQalHpsENxAG3mJhgH+LBH3vxotb2bw8wm1C/j1LTZLd/sdzDghDuyFcDoR0ya8t1KaSPVo9I8&#10;I6gIUliMzWryqyF2JGwE98fzrAuW1SDTby0vEvre8t2Ksiv8mCeVYCt6eHct2ZuVSau2exL42P2u&#10;50qG1FxFJH9onVpSHVj2HqK5yddSsbuxhgvJXs9a/fxyTsTsYejfpmuI8DHUIrgzQXVuWwwCzP8A&#10;6wD7y56jrx2rXPi66067XwxJZK0FvMz2zyHfsWRegHpnmrlhVHSKLjScLO12ejah4qk0OxSC10ye&#10;4u0HmNOHznjBHvWtpGpDWNHt9QnZrO0uQY9saBikv06qa848AzeKbbWUtp7C4kikQmVwMDZnIb0y&#10;Pzq5HpOsXl/rFi88unXP2d7y0lSID7Qi9Cf/AK1c06CiW6Uuu53UGmedZxW2o3cN2tvLtDqFVXTs&#10;CDzu960Y9M8PjTr23jaKNCNoIOwMT0yB0I9RXL+GNQh1bwpbW+sR38V0PmkMK5kP+2VPUe4p0+mn&#10;TNa0+OzuHvLG4U+ez/xN1UDP3a5ryuO7i+VM2LVlg086bJcwXFvGvz7jyD6qRz9c1Ho0Wlq8zLLO&#10;8sWBIJADgdtrVj+JLWxS0utSttkceowmOeNZCskMqH9Afyqw0MiaEblH+xnCA+a2c49SPvetLbcz&#10;U7atnXW+k2ljqEU9zPK67127+FfuAQKxfEa2h8TTWio9rh8rFMnLL1IDf3c9+1V28RaZJY20S6nJ&#10;cukqrcQbt28eqjqDVm+1ASW76ox82KBmIEsYMxAOCMn09D1qbvqU5qaVjL8Q2I1wRTafN9ilhcKg&#10;fkyAfz9qvG7fQbq1kk8nZLgidgBn1BB6GrGnHTGvfMuLOSwu5FyfO+Ref4l7EfSl+IejyzeGYrNY&#10;7fUJbacXEDOMM+RynHUGi6l7pc6LhAWSL7cHuFnddjEx3HlAtGD2Dr07Vyms+Ap9WvUa21CFNUhX&#10;zGLKSZ887iQflatXw1JK0bWs3h67sWlUAWvnbQCB1UH7y9feti81jT7K/gjn1SDTpFQPEbjjPHK7&#10;wO/bPeknKKNbQpyTKF5e6xb20dq1xas0IV4DImMsB24z19a4jxfa6rqUss15qlvbarIgkt4j+7Em&#10;3rHlupxXqCvZ6lCbe+ga9WRi3nM5SZc9CrDr7GvPtc8AmYX8d5q7yahbv9o093k8wOv90n1xwe9V&#10;SlF6tiqR9pM2fh3qifY4Li6kEEgTY4JD7j0Pynp9RVmPxNLD4jnsXd4Ig4USpyZ4z2B6Hr0NclPE&#10;tloVtC8EBuDIThHy7NgEAEYyDWdp2peItL1za1i1rp2wDyLmMEr34J569605NWROMvaa7I9evE0y&#10;a3MKzDyfvSRbPLfg9mHUe3aobrUlaE+UPIjjASSOd/nZe23PB+hq18O9etdegvLfU/sVvIEKqrEG&#10;SUeoNZms22mRmRTdXNtdQuGMRUPHLHngjv1pNk1I2auzymx0GGbSGVboRLLyFI5x6msyWB9NDWCo&#10;kaSoSzSYDYH8s+ldzrUNlHqg8uVkXqXiHAHsP61k6rodlBZSahnfLL8yRu2cgdzXVTmmtWdltdWZ&#10;Pg2OxWJmS3e2jz825y2W7kdgPaus0q5024tbq1tVkVUQt9oPRfqe30ryzSru8bWIbPzHit5ZQGAJ&#10;z16YrqNWiur+4OlWshWIDBRDgYHcmsMRCLerOehdVrFWzWZtXeSxbbCwzJOTyffPWtjW9BvNY0t1&#10;tBNKu07pZjsRfoPWl0f7LY+G2MWZboSbE9/UgVPFr2qC2FvIpXyyMo3TntSpxXNzI6atR8/MkcTq&#10;fgnS7Hw9JdTzQxSKuWZslj7Kvv6mvILmMNcuIkO0H8QK948e6HfataJO90zSSH5IVO5jn1x0Arjb&#10;TwUmlrPcaxIgUAFYs/M/tgc16dOulG8iORyiecPbuY1ZVwrdD61Lp2jX19cxwW9u7vK+xR0yfc+l&#10;e7eBvCfh/VbSe/v9kLFCIo2XGw+gHStK18NxafKkkVssEUJ2xvMOZD149an63HYFSi43TPENV0HU&#10;/D7xNIzoRIPuOQCwPY969B0PVm0vUI9yxNDOQJJG5wSODir/AI38KXGozG+1PUDNL92CBFICj0Va&#10;xtS8M3sGhRNdwtA0SlChPzDH8qJuNVITw13eJo6rdfZb2b+0bq42OPljQZBrpfDF9/a9nLZaXbhV&#10;jAy8mVHPYDNcXa28uvaFHKA0lzBmOUgenQ5+lbXw/wBO1uzleZd8AVcW4JwN3dqx5FbUyqU5NKSG&#10;apa31pqj/YRKZsFNyJ0UjnOeBTNCtk3G4upJJ3BI3Dp9B2rS1SPUbS8uEmmaaV2J+Y/r+NX4ZL28&#10;UXLWp+zRphtqgKrDvitOZNFzjd7GVfi9t7xJIbiQrLhgXPC+1dlbXd3faXFMbgszptdZT1xxwKxN&#10;P0/WNRu/ts8iR2ajaFGC0wz6fw10ngzTPtFvcxakTbiGZnhccnH901lVUSFCMZpmPqmlziyi+zb0&#10;lkyFG3C/hnrVfw34akgtluNT80zoWYCT7rc9R611Wr2V9cTRIuqG0YlViCRkkc8cnjmrHiCOzsLs&#10;Wuram97LGg9wOOThe9XG3KOqytaRTNdLZ2iyXDOuVYLjb7+wrBGl3Q1W8ltTLKgGTN5floD7A1pW&#10;2qs+p2z6ezmFeu44B/2T3/Ct6aG2vrLyY7q6FwzlpyW+UHvipjNR6GKmlozhvDtjqt+620195dlE&#10;5d0VcvIepyR0+protU0e91a4hh0qMGIAIsMQOT75q1fx2thqcen2e2G0lQCWdVJK+vPetHTZ7c3A&#10;tbCa4+z4ZGmR9gkHoe/NRVlqmO3JK9jJ0nS9T07zY5PL/dtgMG3tnuCRWzDq09zsb7KJEs+AwXao&#10;9ST0zSSXVjBbNcTwOoz5cGGO0H1z3NU9ZuLyTQbbStPjYjcdzADHJ6+9ZK0mLlTloVvE1s95Zvfb&#10;4ogrErFjkn39q8yu2vmuwqtKIlcAgD5cnpXqNrpuzytNhuJrmd1xLJtJVfqen5Vo2vgrRNJuYtRv&#10;pJbqQNuSJHBTd9DVOlfc1jL3eWRyOl+H7mCNb26n+zQEfcZsB/X8a6rUteW38NRw6fIkqIw82Rh+&#10;8ZfYdqm8V6LbXV1FcbmaIruEMB6H8eK4PW7bUo7d728i/dNlEWEDJ9jWtGhGOxhKnzW5WeiaZcWb&#10;W51JbVRbRoRFBIoUl8cMQf515z8U/FxsJksliSaCXDzpE23J7LnvzU/heG9WRvMuiyMcmWWTcIlx&#10;yOetZl54eg1DVZb6S6SSOPBjU9zmtEnF6lU9E1I1/Do1zVrBbk2I80LtjOPmxjgCuX8Xaxq0by29&#10;xaSvKFMaMW3Mn0/+tXqXge5eeZ7uS/t4UtQFlKnkdunWsjx94f1DUpzfaZDBFbj5kkdsOD6gUUeX&#10;mbaNMOo2ae5554V8E6lcGHUdRiENsWDupkG9k749DXocWs+A9P3Cz0x5pEOzfK2SuO+axNI1qfTL&#10;T7HrYivVCNkwHDIM9Cen5VS0DUNFvL+eOSzRJHOUjHp7+laVHdGEpO95aeh2Wg+OtPuNTZYxtjAw&#10;Mdz2HNbtxqF15MN5silRycRlc/8A6zXkkcen2Wt/aLp5I7JCSzqnOewrqdJ1tr/TTJbzlIUb5Dty&#10;WHtXLJW1WxLi4S7o9BtpFurQxMPIndvkZhnZ+HrTH8N27xs94s9xj+NDgk1kWFxNGgMjGVQAzADo&#10;Pr611Nl4mjjsVs4ViEkrYEf3iq9wB60os1pzaZw0nh/Vb7VZrDT9tnaRLu+ZPnOTyAf8at23hnRd&#10;PlN/rUYkCDlWOQT6DFa2qalqENzM1qUW0XkK7Zmkbvub09qbpl3a65bKmpRmCINnBHOf6itfabWL&#10;lN32sQx67o8FrtjtXtY2yUUJjeKveFvEG0SQ/ZzE8jHa5ODt9PpU1/ZafeJHHFA4SFdzSgckD07V&#10;Vi8M3OpT2lzbzeTFKfmQttJA/lU2TZLpprc6UQwXVsEWHEh+4ob3+8akuB9ljd5GWVY+c5xub2FV&#10;NI025stRmVLyBlIOOp8tfQep9zUmo3djp96IWhSW4xyM7sZ9f8KvREq+zMaa8/tFlmuLd4lTJIHY&#10;ds+5qzPd2kVq/mLHZwFMkswPHt3zUd2dRmm+0yyRQQJINqAAFh6cc4FYur+G7vULWSaOaImU5SVj&#10;gKOpAHf61KSfUpQu9HYmjtPClnH/AGxcuGhb5yrHDEjv9M1j3HxKX+z55NLjV4y5XZAu1sVjeLPD&#10;99bw2Udwizw7MjbIcEerGsK18BXV2qz/AGo2sMzHDMWUY9QB1Wt4wVtWOVOUviZ1/hjU9Q8TWchh&#10;hKBSVWWRwCw9FHpXVHwaIrBoY9Ta4Z13SZXCRZ9u57VyXhVdH8IyyNbzTXNydysW/wBWB3wKtXHj&#10;u3vLqT7Pbicg7URSdv1PqfSsWuV6EKcou0US3el22h39tMSk7o3+pRMlm7E1q3MyXbJ9qklsE275&#10;Mpyx7KB/Wn6PcXbRJevYiSeRsZcHEa/X19qnbUIpdRe3ktXaYKHkaQDAA9+1X6jlK+rRn2Gr+Wpt&#10;tE024lueWaSVN3/Asdj71XubzWIbwahI0qq/zSITk/L3z0zW5JqiyRD+yJoXmYEkLwM/zxVfVNN1&#10;DWtLfRzqcAlVN8zquxI1I5znmo5l1CPJIrDxtdaxayWry5Ma7ssMrCvfOOpNZunXeqXdmy2Ns6W0&#10;jsUVIsnA6nNWNLtdMslSztJBLIqCOWcr98A87R/U1ebULmysEt9NRodPaVtqscMfU/Q1neNxxjFa&#10;JXMfR7W6juMTNMH3FldWAYe4z/OtLwxaahFrN010ZJEuCCXY5GOwz61Pb2cdxeR+dIylcKXCnaFP&#10;Xmuk0xra0iEdxiSFGzFg5z7n3pR0G3FLYo6zDPo8Ja3dRcSfLtj6RD1z61nSq8GkxzWaw3cpJE24&#10;7ufU9gBXSyStetLNOvkQ5zyMHnjmvO9X8RTaHrU/9nxgwgk4kGQffH8q7I+8hu9tDZ1C4jtriLS5&#10;Qm/arERvlS/fbXLa5carFqc0cMKxmRgyxbSWGOnHaneCpbrUPFenyR280UQLtJc3Qy2T0YDt6Cu/&#10;13w/Y28JvLq/uGlkAkDcZY+g+nvWTSUtSI8qfvHLW6XsWhfaNStdnmKHVhJuI9R7Vs29vLJpFo0i&#10;IzyrlDs6L7f41y/xT1C10+zisrO4luRsXesbevXcaz/CvirUL8w2DRTQy8Rln5+QfyrKcdLohtxS&#10;aWh2s8EUlotvLqT+ZCOMKePas3XNeNvp62MM8EEJIUuinc5HX6Ct+/06xXTibG4858DdL03H/wCt&#10;XnniXTWgs5FWOWePcSsgHG4n+lTFKXU1SU1dM7vSNV0+OGORWeWNICyjcPmJ75/pSapLa6jYfbbb&#10;FjcoQqLGADj1PvXjya9f6TdG1O25iA5lK7Sx7BexFdz4QS/1CxN9cWrxZDBDuON/vTcJJ+QRjKI+&#10;88Ua5aXMkX9pGSAZV/MwCSOmBVAfEJr52hvpniESeXsTA3fU1Zj8HanqVzPJqE6yEj5XUALz79eK&#10;jj+HejWmoKLi6YkNg45bjrW3s4yjdsboQvzXsavhG+Npp0vk21rLazg+YJRllHqKxLvVPJbb9gfy&#10;TxjOAoz1+ldPdQ6bYK8Mcf7tYzgvwenHHvVHTNM/ta/tVvhIkSoXZxx+HtXMl0FaPVlDULV5kjv7&#10;NWY8HDfNjHbA6V0Xhpby9uIrKK2aSeSMvK7cBGHQexxVqw/sSzieK3iLOrYVWJ2496kubzTtJtpW&#10;tALWa4Xc7A5LHPX6U4uKYOUbabkfiCF9Fia3a4baSGlWNRkn0q3bzPc6VFcy2LQRPkxvnaZAeADX&#10;NypJcW8oZ2l2kSIzMTk/XvVfUrzU/wCxpo72SR4ohtCKf73UAUnLmYmm0jnrvVhaeItRg/tCKTZI&#10;MQupkQ4HLFh/CPTua07rxPb3WjKsipLcKQyzbdoYD0B6CuGvNN1i7tLqe0txFbjCuVHLZ6CuIvG1&#10;zSrw24kdedxDDP0/Cun2POtByw8r8yPYNP1N5YZFsR5MQcNIGXkse/vXRQzrBPvt75n3YL5GPLHc&#10;ivOPA+s38Fj9pmMexY8EFMmVvT2rYttZjszqFxMweRFyUB4BPSsJUWibtdDudU0ufUpjdabexzra&#10;5cyyNt8wkfdx3OayI/EXiKO2gu57CNZkO15QMvIeg47cVhab4qkvLbyhnerBgNpVM/3q5/WvE6Wd&#10;5ZJb6o5VpszMoOIzn36itIU5NbDalJXlE7fT5NRXWvMkt8pIu5vL5x/9euvfybPTLebehYHc0Tc7&#10;s9APpXEx+LI1mCXGRdHAIUYEgI4OBW1KH1RVlVTEojzye/pUVIOL2NLOS0Vjbmv0S4+0Rz8AYbbz&#10;UNr4ygmuksr+ZIUTP7x+knoPrWC+y2tlaJXeMsFbHJzXNXbXGr35s9P0132NyQM89yTWcYSbJdFv&#10;c9Dj1/TWvZZrYBZWOI2I5I9zUltqluYbj7QzTytgRonP5kdK4200+WwvrUzuokJOIcdh611F3qOi&#10;6bpomidHup8mUIuAoHak1JOweytuzRt9YjtLdWW3CllxgDJQk9B9asJLCkeZGjaSc7VUHn6VhXEg&#10;utJtNTWHywTuPHLnsPbFWYIi940ZlUSeWO2Sme61NmQ4s0VSNUPkkyXD9Buxz6VTuri/triG3uI9&#10;0rHn2qa1itrMytB5kszAbHJ4UireqMs9xHK0ip90Ek/Mz9zTbGkuo/8AtFYbJbeaQDJJKjk7h2pM&#10;RzFn++2CGxzj61yus2v+lxTtMygO2cNnNdJYXlhZ2/ysNzR42k53v6n2FLVAo8utyzbWIuLmaK1h&#10;VmS081nc5Abuo/AVDqF5pt1FGtnavbyqq8leHbvThcRRzswmV125k8rIGMetQNrkK2cYS32iJSUB&#10;XOD6t61fNoNTLujS+Tui8h2fZyoXP41I88jCGP7Og/hCgfe5zj61UmdntbaWFzDKzbRIDjIx1z2q&#10;nY3t7bukc0XnTTTssbgZKKo6/wCFTqC1ZqWSWhvLm3lilKyD5xFjKt/nFcbqOi3nh5rSbRzJPdxS&#10;yTX9owyrxlsKPbA5+teijSIILZZDdtBPNztWQMeBk7sd/as+91KN5LSO1K+aylnlXlRg8hvWtoVO&#10;Xcq623OH8R6lqOvajp1na2sVlbXNuXE75Ukp1B/GuH+IUOpaPDDZ+cxnaXfKInySR/EP8a9o1jRY&#10;bi+hutX81rUwSfZowPn+7xn2zXB6yfDL3OnteXSrAhKSySIxTI7nGcAY71vGSZKjCNkFljTFt5I2&#10;a3klWN2NxHvdE6kgnuelUtf8I6DBFqXi5bi5k1FszWtssfzGU9MdlA65Ncb4u+JFiPGd55imXTIo&#10;mSOSIHL9NuM+lObxXb33w/1KVb6cK2yA8ZdQ/QH8qFzwkYSqShLRHj95e3Ya4ijndAzkSBZCQ7E5&#10;yfWtyy069vbS1kjt/IgVdjOFyZn65/LisK3s7ebVTHD5s0Sn7yjHPpz0r1Pwh9qVo9Kkj8mVjmaV&#10;MEJGTwG9Dx2rd+R30Y3d7Ha+CNH1m58PWlzLpVrdpArRWSXEhEkcmMkjHUdzmtc/Dm0Gn6R/aEjS&#10;rDbGa7MRxmVmJzjucdq9B0rWvDB1Kz0yC/tZTHAg2qDHuIXlT3yT1roNF8nU9JeOF1MkO6R969Oc&#10;DHt2rSDiug/raTtFHnWqfD7QdU8P6fa6dczWDIVliFx0Xnkn6muI8UfBAxwXGrWl9FeXks7KE53y&#10;tnlh7e9e3eJreC5s7cansVbcB/N3EAgc4bHUDtXLWXirTbm9luLjfbJbo2xgh2rGfuHPbJrSNZp6&#10;AsTPtc8cf4C+JLq1WWNI/mjLMC4BX/ZHvWdc/C/XPD1hJOYleMrteUHox42j39a+kdP1vUobK5v1&#10;vLdRJFttY4sEzf3uvSobvUtXtrNobzRoLgRwh5vnzkt0HHStfbX3QLFKWjgfPemfD2axtF1KRvNK&#10;4Plod53N6kdvXvV1UlbTdTnlUW0NtKrQqU2Zc/KOO3Ne9/2NDeTNeaZayQoAvmwW8ZwHx2J7ivEf&#10;ijp+t6ddG3eSSa2nfzNxTOCpzj61jOPOtCr8/wAKK3ifQ5tLsYdT1aYanq1zGEhgtJiRGnUMzHgY&#10;/nWNc3HiFZ3mijttIgjCrIvn4wcdSw5JJ5NOgtJNV8HLevcYc3MsRIPCx4H61HfeSum6h4e0uEGe&#10;SOGOz6s8pYjccnoPf2rm5dCHHujQEPh3wX4U/wCEmju31fxRd+Z5UrPkK5434IycetcF8PtDvrvV&#10;U1STziqXayTShSfm3ZJPpmpr/Vv7G8RW9haotxFpsgWQMA/nSDrknqoOeO9dd4R8bapB51nc20LW&#10;N9eJI0Kxbc8/dXA6U6UZRTCMmnzNXPUdU0nRYpI76TSWKzptwCSTIehz3x1qqvw78KL4Q1G9vNQa&#10;5uklG5jwsak8gfSuQ8W+Nb638TW4sVkt4WZhFGy/6oE4Jx+Fev6F4YjXwVcXN7fLI14Fb5+HYEcg&#10;D0OetUozvuaU69RR5m7HKXvw70TxN4bj/s6S0tobOP5p2kBDcZ3ZHeuK8V/DqHSYbe50qFL0RlWl&#10;44Ix6dQK9mnWPRNJttPt44rOzgjVvISPLTt0yT6Z6CpvDa26pdpd26yPPnYgHzN6Aj19a3jfqJYp&#10;3s9UeF+GvEi6LCHvLESX0UzPbRKfl3n7vXkj0HavR9J8R/aHsNM1l1OoqhkuJEiJS13ckEDuK39S&#10;8DW+p3Uc11HblkUiNBFgqfcj+dc2NJ0fwzYyXFz9pae5kZUJ6lujFif4RXHXio6oU1Cavc5fUNU/&#10;tTVBOt5J/YumF1NxIh+cE8M31Ncxrl/pV34gt1jhe404Zyx3IpfH3geuM16Fptn4avdO+x6hPOkU&#10;kpGY8eX7YP8AU1q+G9L8N2t7qNk2mW4GxbY3Erb9in+ND03VVJRavIiDpp7mX4cutTXT01GTUlni&#10;4QIrcW6DgKFHr+Vdhpds7aak6POYmId4UGXLZ/kKyLDwnpLXcI0druOK3LRm5kyA65zuIPDfSsfx&#10;trt5BdpDpK+QJ3+zyFJDv8odW44Ga58RSXNdCcU3oeuTafpzaVHdXsYZ2bcED7gfTPpVPw9pohee&#10;F7k/KeB/s5yQfQVieELmKxvJpNRumktILNVW035bLHG5vUjrUfhDVrqHU5pI1a52BmdXGQATxk9q&#10;5+xM5NNxudDLosP2G7hUuFMhkAZ8oFPUZ6/hWX4fs7mzsLzzIhM6qzQR5zuTsxPUNmrWnXtveXUl&#10;1cyAw7uctuG7+6o9K3rSG3t9TjuHjcK+RIQuAF7Ee1bU1GWhEbW1OMgt5ry1WC9CLujc3PluRu/u&#10;hSe4HWm3yTXtqtrBMs8Xm7JJD/rACMAr7j1q542W48hri3tZDbwuNskADGX29vwqOwW10fT4ddvJ&#10;41iubjbBAknm+V2Gc+/rUVMPy6mi25uhkzWuuR2KSWVwsspmWBZZAAT2/TFV11PzrV7Gc3Et7aSl&#10;SwH3mHQ5PArqpElvLBZp5olRJWKBF+UPnnp+lcrDG1zd6lZwERSJKMKWYiRR8xbPauOUNdCZrnWw&#10;Ra9HqOkamtos7apbXK585eI49vPPck9DXUeFNQ1LUPCc+pz2qidJBwrhspjAzjjOa53SNOtfF8jX&#10;01nIkTho5Wtm8sErwquO+at6PJp2k+HbnQ7a6lt5mYrLbyTbiQT9/PXIrRpIyk4panRJcLeRJNLI&#10;kJlG1lVud9TxTNFE9nsjuDjam7J3n/armZ9esdG0S4e1h8yK1uPsomxkEjGWJ/HtVjRtbXVg6kPa&#10;SJKGDMMAnHr7ihQ0uKO/umsdJJWzVdmYZ/NUKcsu7qnuKbpdlpttftptssof5maMtkbGyCB6VgXN&#10;9qul663n28rJK6iAIc7/AEI9DT/EPiaDS7mFo4iblJhCjyddx7Z9aWzNXGfY2PD+l6VdXE97b3kz&#10;vaB08mRwMqO4FcVfeHQ3iI2+oFrzRbsGW2t2blJeh3d1BBxmuxj0+G81hLwMqr5eJTF0DHr+HtUF&#10;nZ32nq1092JV3ZWJ4/vjONoY9PWnJ6goNO7OW8SfDizbxDoOrQ30mk29nayQmSBl86En7pz/ABjt&#10;XRw6fqi+HtRadI7+6s3FvCksRAmjIA8xwTjfzzU/iOK1bSxLZwqwSQsmGyzMeowetTalq6Xfh0xT&#10;JMsoEfnNsKnPHP5U73J9pJ6WItNjt5g9rqu0MEOFEQ2pIvQjHT61Bq+gie+tdXMs6usgLJvBEZ7M&#10;MckGrd7Je2t4txpVu0hJXdI7Bg0bfeG314onvd2nRs2GtbiRo0VMq8ZzwB7Vm2E29zPK3Ca0qT6W&#10;5t5YSfOELl1OeDlTg59fasbW/Dmp29zb3ekywvA52XMLAiRV/jKk56/0q7471DWtMmtLgrcXmneS&#10;qNCzFXRgeMbT+tblg0fibw3FJbz3ltM8ikFNvmRnH3WB6qR1ppkxfWxkWs9vFqV5bQWdztt7fdFM&#10;53vnGcHHPQde9ZeqapdR6Zb6jGkyHzF8uYrk7G+9kdQB6n0rsZbIrcpNbQxPcRxmImRjGd3uO4Pr&#10;VDULNtR8Ny6brVq0av8AfMPBiHcp/eFZuHUHBSRzbzTQ63LJJesUCAt5KEyHPAJH8XbpVRZox4jZ&#10;fsJszNgzSXMZVATxhV6nIycCty00nw/pplsJNVnfEYZZmAEhHQdOCPrzWZqE1tb6vJLCPtVlAREJ&#10;GZmQE9CfQ/pSkrO6I5YrqYPiB7fQr6Kwi1SR4lyWgEcmHY8ht2eg7ZrYsPEvnazDHY38cd/dqEt9&#10;uRtAXkhjwecjBHerGs2+n69pjW8lrb3ghCu8kEhWVFz0yeo7cVPD4f0+z0aCe2iSS0huzPb7my8c&#10;RA8xSevHP5UJJq5UacWrtkcdxcx6vDbTaZeJcKfMuZYSAqjvx3x6iuj0s6TqWnTTuVukkVkuIWj+&#10;+69WX36Vg+GxqmteImupr+yvLG2umiUlHEkkXYt6jHeo4XbSEbVtLIgtBdSC6EuWCuhGdvoCO1Vy&#10;2WhpFSVvM1YdTgGty6pJHFJNNGreWxBUogwMEcA4HT1rp/sukzw/aLORJbO4iEkTRtuznqvHeuC8&#10;VeH9SWwj1Hw7ueGScTG1VM5ik++q/QkkfXFcz4DlvND1HVWjjuZbOO8WOJHUo43fxFe2PWqim05F&#10;ToVE/I7bxRY3WoavFLpt5axzWVzGYPJOx/IPEit610viiV18NywQyyF5flh2S7dxzwMetZ1po1zc&#10;TQ3Rkt22kPIqZ/e99px3x3q9rmntN4ZzbSS27wypLbgqHznqp9q0jLWxmoPk5WYBa91Hw4bq90tp&#10;9SjcBUlQrcKgP3gR1HsetX70wHVLaaPSQjakPKm/ekRr9F/hP1rR/s/UrO9N6l3J5MoVniBBEbEc&#10;kHrg+nSrC3Vva/Z2mAEcqN58pwUUE8EfSrk0GkSJENlpE0VzDJcQwsGQFSSV6DGOuOnFecav8O5t&#10;VuLnXtJ1H7NGshZkdGQxDqCPqa7nX4bi9k08Q3itD5z/AGhYm3KFxkN9DVeHVbbw7cMNfWSzEilf&#10;PPzwupPAYDkfWlCq4slTs3JnF3WnXsGq6Z5l9aRXc8IXKqy5deSGJ4JIPUcda2PFfhv+2rax+2LG&#10;8NpEQY0IHmszdARz7Vs376HqMdtNLdmaG3Ae2aNAoUZ6jPUe1XNVurCK0tZnhEbOMxukZGQpzkY4&#10;5xSlUu7oOeLVz548W+H7/VPG914U8P2LbLNCWt5XJ8tSgLMPUiu48GeEbHVPhlc+HNebLRNvsL1E&#10;G3/aUE9fetvxBDY3mqv4s8PSpba0Yj5/l53kA45Hr/OuBtdSn1bV30FdQWylUkrMxIQuPmwRnHPT&#10;8a19vOUVGHQI1eWPLFanaeHPC/hTwpqcS28+ore/ZwyTuFMTeo29f51Q8aaaGvNLOj7LKC+LW9xt&#10;PyEnkMR6muTvLi8uJrNJFluJbW4P2lN5wq/7A6lSK7LUfEF3a266LDaxv59k8lnKVLLIR82w7h1x&#10;x61nJT5uZjUpz96epY0LTdV0nUre1j12PWIprNwbWRWVyV++ueoPTBqp4R8TaJqOuz6BPHNbqMeU&#10;Lh90kbqeQH7j2rzm8+IVzbzaN4ksVe3KI6EOd2yUcOp9QQelcMNVu4dQkmVR5puDOp5Dxkknhq7V&#10;R5o3MeaTntY+oG0iSwlE0WrEW0pYOXwZA/VQWH8PauN8VeGtE8SaXdS2UkNrqoG+NZXO4Sr/AA/R&#10;qzfAfjSS70a9sri8Q3cksZSOZOX45wax/Ce/TfFPm62ClrMSwHUkMentiohSkm2bKMuawvh3wDrF&#10;x4iSbTLbz44ot9wlwTHtcD5lBHoeh71i+ObPUrPXxPcCZre5AdHUlVyOGGe5GOle52+pLo15fm38&#10;+3KWqSMz/NgE8yA9xis3xR4ztW0w6Zd2tvqaK3mQTsiBWzyQMf1rZYi3QcqsLpNHE/DXQ7mPV7bx&#10;FqWmz6pos+6OVoCBIjY9B93HX3rvLf4f6Jp15e6tp8g1JZ9rRx3duWmgOch42B6j6Y7VuG5isNFh&#10;1LTdLl0VpIY/OES/u5kIwTx8p9c8Vyvh6STS/FBg1YTQyNG6tc+cpWRTyjqM4xngj61hUxE3qjSV&#10;dc3LDSx0t7GizM98JYAJFaO8RdsTMVxhh05zVkadcW8On3NvabvsSlPOT5hsb76Y9D1qOWWS40k2&#10;k01tbSzyFUL5MZHVSPc1Qimi0nUmhhuJn2xKTG0gZdx+8pH8q573Ri52erJ/Feg32oWCzaFdFCoO&#10;xVOHjb1HcD2NZiQ6tp8Nnb3UbXITE7Suu0RjoQx9M/0rpIbmz1CBZ4WKXRUgNEDux7qOtUzeW90v&#10;nWk0M0gGCjZAdcYYYPT3FRZNEqSR5/4svorGLVLi1naFJRyqSB9sh6fKeGRunHSvKbDxpeR3oS5j&#10;3qhBWMsdv0AzXvWn/YbmwVdM8ORLEbgLvnO9N5yCuD0zXGfETwTpWgeD7q8bSY4767vVNsuN4ibd&#10;yAew9RXRShDZrUFRg/elscT4atriQ3mvyxusAm+T587WPTPpXrPhmG4vdCNnqUEk3mwsSobJC565&#10;FZWl2GrLGljdW1jFp11bjy/swGVYDcQ3vx3q7p+rf8I/qltHb295ch8M/Qxk/wBxiOVyK56z5nZG&#10;3uR0sdFp63t3oUFosWEtpB5IaQM7Jnkc85xWfqrSapYx6dLHPbXenyM8dyQ53Jn7uB1FSG4ht7gX&#10;OmzxW8DSGdEXOAB1XnvXR2epDxBp8bafaq2I3YmAhJo3HVctwcda5b8uppD95ozlJV0fU4LfVvMn&#10;juLBttwHRkVTnAYeo965vXbfWrPx/bWPiXT7tNDuUzAzDKOG6FXHTkD6V6Dqt5at4d06+nFtHLcy&#10;PZ3hG0SSDOBvUcZHqK52w0fWLdrnRnurtFtctazTRb48nlWD84HYitFLRmsad6mi2KPiHUNStdOa&#10;1jtZ4Yv3ckMzjB278cMODitXwjqP2K6jVEN4JZCxjT52bHXDdj7EVpWst5Jff2VqUEd9ZOhkRTKf&#10;LUgZIGOmT6Vgjwrpen+OItUttRa1W9VsLMST5m37uV/zxWUHdWY3T5XzHXeJYvDfiO+tzeW/2VWD&#10;BNqrC6MehbHHB71hHw5cXDvGkjHZAYlW5QtG56bt3OMj86wb7SJZMX66wupRDduwCDE4PQnHI96k&#10;03xJdf2pBZWN5KsiQHzIZRuTcP8Ad6cVtFStocsqj+FlvRNK1W1hmt1tRaJCQymCMsA31HTPXmr9&#10;7bzaldWkMV3N9rCFklDgZI65HQj2qvp3jKex142bST2sVzGd7qodW9snj+tdDo9wkKCOCKLyNhMM&#10;6rkqe4b05rSV1q0K/NbQ8fu9aWTUhaRyMIycy4b+Z/pW5q0sFrYrJJsQ8Fd7btw7H2rzbQdB1L7e&#10;iXVvIkGcsuCGb098V6tr+j79Dinmk2kRgbAeAfStOWELJM6NXV1PPdbSwRhqn20JP99QnJB7E1zd&#10;tfyahf8A2gTyxQo3XJG8+p9qfqkM5uJ4FjLR5O0j1qtpnk2MJE3zMTnb2zVycbaamE59tzvLDVY/&#10;s8k2nxyztCg8yVExGp9MnrUtlr1hdygzvFaz/eeEtkn3HrXB6h4mvY1bS7GaSSBuSkb/ALsMfbvU&#10;mn6QV0+S+mk2yINzBTuLMeg/2RWlKj7uugot/M7pby+uL7z7d5bexi6yyfL164HXNaaa14dtbSeO&#10;SzaKKUbY5Zl3STPnk5965nwLdw685sdSnSCdP4icLJ6D64qfX9Hmm8SW9nD5hiTHlGYZwRz8vYVD&#10;5U+Vm1OXNdx0aOkhspYozc2Y2q+0mV06Y7Ln9a1YL2eNxcXUaGKE5R3Gd/uBSwiOC5gbUJ1aJVwy&#10;Fsjp3x0rJ8Saxboj3BkSJRxEqsCB6YWstwc7LXc7C3F4b4XV7ZqImXKqBtIJ7k+ntVbxBZ2epQNb&#10;yPHG7Dcit1P0rkI9V1fU4op76+NjbomYzvBllx7dvxrS0PfHcNcNHJL9o+QXErZx7DP9KhuUXoXT&#10;lKK5rmj4Z03TdHQWdnaM4lYtJk8bvUn+lN8S6fc3DLKP3QU8gcCrFo0NrAW80SNuJL5zlvp2q/PK&#10;08Mcs3G8Zxnoalzk3cvmTucxdadbrDGJ5ixA3YTPP+9RpH768Ei3EYijAVIQcp9cV1dvp9i2kyz3&#10;JdZiSI2JG0j+lcdNdw6dOba2s2nAO5pycn/dBreEnaxnJpw0Nq4XVboKYLMeWmdnlLlnHf6Vu6LJ&#10;Cqp9qt281sqVJxkfTvXG2fiya1cwGN1tj0jU/N9Ca6SOS8uGDS/Z7aPAYEsd+fT61Ur7M43LW1rG&#10;1cyRCD7TOyNhD5aScsceg65ry4atcXPiC5t/sJ8gJtU7cbc/413N3Hcx3m6zgOZsDcBlsHrirbaV&#10;ZxwvPZ28cko5YyHO0jvkVdOdtzofLazOT8OafqNxrZBhaSKI5ZDlSf8AZA9a3dPtNdv9aaSaA2en&#10;xyATKE5xnpn3pJPEEluLlbW3YXKAHeeE+pxyTWXpfjQ22rrb3Jub1yciGFTguegFVNq2xjU2dkdN&#10;8T9UtIYj5SRRBE28Lt2jtxWHoFlcpo8M9zZsgI3Rpk7iD0JHaszxpaeINe1Nr9bPyYEZdkUh7Dnn&#10;1rX8Evrd1qUt1r10ltbRAKEUYOPSsasHozWpCfLFpaF23s9S1i4WbUVP2a3+WK3Vdq/XHeuqtotP&#10;sNPIuJIlY8u4OQg/uj3pbbxIYQ5tbDMK/KC4AZz6D0+tZUdlDrFw0+suYoyf3dtGeSfx6004xWor&#10;c3kSap4kme3eHRbaFoYlVROVwgJ7n1NUrnUriK28u8driUqA0jpgr9AKv3Gg2+9YlDtG2NkUcmFH&#10;pkd8VcudOt4/Lll2s8XOBzUyror2KuncxtH0m/nka+ZndHJEKEnGPWra6ftuvsl3eRyoBlkgjyF+&#10;lbemz2zslpCxGfm46Hn1onsbCLUZbgBi5PUHke1Z+3sylC/keaeK/B8j3Dvp2beI5Zzn5j6LVHQf&#10;D40mzZr65UXMrHHdlHtXrUmirtS+uXkBHMMR6H3rh9W0iVteNzdyFIxkooXJY10rEc8bM1lS5o3R&#10;y+patZ6bay20FlIEjJPAP75j/ePaoNQ1bWrzRMyPJEjL/rASBsA+6D3rZ16K3lJt/s8nmuPlVUO4&#10;j0x2FUb+11TUtFFo9u4+ypsTJHyj0rSMoqyZiqLbWhxsOu+d9k0TzYxubZ57D1/vGtix0W00zLec&#10;ZLqRwJTAnmMoB5HJ4zXn+uaTrFrPI6pLHH3ZRiuj8CjUvsDXF3HcmzQ7VkKEfP6ZPWt6kbRvFmNS&#10;hVpvbQ7vWNJ/tnR1kZjBCmTIGUqXH9B9KqaZaz20MUMNpdRNECPMcfLs9QD1PpTfD3ijU21+2m1u&#10;684RqyxZiyq8YGQOv1NdJHI+qxMRcviZsMxXpjriuZt7McbtckkZVj4qg+1Lp8NvLGiHDySPkufU&#10;n+lOTxRBYa3KtnB56n5ftQUK3PZR1A96ytO8Jfb/ABDexvcSW9tAP3W7lpG9/QVf034e66+pL9kI&#10;kBJDO7gKv403Tj3Ljh0r+8dDb3Udxia8Z5X6x28fVx/gPetObXL2NBNZ6XFBa4wAXDyH3PpWroOh&#10;WumwSwazeWxmPCBG9qq6ro15DZt/ZvyoAfnYcKKzjFLQzjGPw31MWb4kQ6fcCLyVu5XO1xINiKfU&#10;mp08e6eu6d2COv8ArTEx2sT6Z5I/KsbQ/h+z2ButS1O482Scs1tgYVf7xPrWd4m8IrMpFhHkI2A2&#10;M8fTuT+VbKnDa5MsOm9JHX23jC8kjbT57ExvIwkTEgBKH7rN6CtW486C1L29vCznDSXLHJZj2HoB&#10;2rzS/aPQdJWz1+KS3ncfuyHBZ1HQnHIrpvDesJNoNtcbL2comAjPhAnr7VDpNExTg7WL7+I7W3uI&#10;0Wza9uXO1xnjP9RWrPqz3du6raGNE6RL95vb6Vn+HNEXULv7fbxGBCMoqLx7kn0rZvb7UtPjFnZ2&#10;SKhG2STaP3n0zSasaezSehw1z4sNnfxf2xZrLaopVVxhUfPG4+ntTvEevWeo6Gb+wmOI+JQ4xHns&#10;AvcVt61ocOq20cV9iHnI+XIH/wBeuUv/AAW0MO3Ty95Gp/eyzH93Ah/ug9TWseWSL9krqSdvIy9J&#10;uNLawzd6q73soO21THH1PQV1HhfT7O00yWaZUXzseXDH8pRRyWd/euC8W26eEU+1bLO4uZUIUhfl&#10;QEcH3NcV4Y8STrevawrI4uXBl5JC88t6D61Ti3qjGrzQ1TPoSDxjLNqEFjabFswfLDom4E+oz1xU&#10;HjnUI1hmtZPMaScfvWUbQf8Aex/KuKuvGmk6ZpslrpMD3N0MBpgwEYP16n6Vr+EdWn8WarFo9vdW&#10;UCRxLNcXMnyRqf7gzyaxcXczhUs79BbbXtS0LU4Zo7eCKMQhTJJCGJGOqj1qKW7vtYnZIbi7tbS5&#10;cDfISXmftxXb6ra+HLaS0tLq5DvI/LoOMii8m021u2ZBHcW8K5+0OQgz7D0qny9jW9Naol0/w5Np&#10;sNt5VwixKuJpiwZsY5zmprhNPur+KG3d/JK854MjD+Eeg96w4RHNbx6lLNmGQk7VbOFz+QqLVfHX&#10;h/R0Dw2KTTqf3W05/M+lYp3eg3Udjsdbl022nSEXDxoY1BhEpA4HQ+tZ0Wp6dJeyZnG/aNrKeAMf&#10;lXmWu+MG1q2N8NkJJMYVfvOfYVkeHr7Vpr12aOScIoMKKPlJ9SegFJxkxWlNXR7la3k15pskOmwr&#10;IzfKWD7yeeuKq+LY9I+xNp7SWVvcQR7rmWdv9Ue31b2rifDdze3GqR293ew2vmNjKngc9sV6c66b&#10;b2Bs77SmmjZC3nKu0O395j3q6UuV6jpycZe8eTaD423EaPZafcXM7zEG8ZtrMOgwO2K6DxFqT+Hn&#10;NrqWq/bbjyyMHlos+o9adpTWltq13DZwRQx7hnCAiPnIyT3p+pWGl22oi9uBDcPOSHlJLeWT/EfU&#10;1U5wci3GnzO7ONt5dYvLWY2sKmNhkSNFllH41zj3fiWzuZfs0ywmQ7WaNcu/t7CvXItQ8O6XeS2E&#10;V1DOXCrMQC28+uT0+lQWEen/ANsM8tvGtoHz0xk9wPwqlVS0aBSp2d0cb4X1rxFc3cdi90YbeMln&#10;Lr989+TXYar4jsbfT4bG6bzGZv4xhMd8VDr2jx6xdXEsRW2jH+rRR1HbpXM3Phu0s70i9vHcNHkK&#10;jZYH6VnyRk7oXso3vB2OhlXTNYmDWawTIpP7sp8pYjjP07CovDct9Yan9jDvLtJ3xkE856+1Jpq2&#10;Gk2dxcRSESxgMkfQ49T6VHeeL7ex0sfZWjkumHzuq/fzz+dXyPlG56cr1PQTe2kdsGlLKSCHAHGK&#10;wLbUIL6SaEKEkU4TnBrD8GeKor29eG6Jnn8s7IyMkN2B9q2LHRX/ALYk1W5jURxH5l78+g9alKSV&#10;mZRjo7sgsLOS4u7mfU5mjXHzOwyT7D0o1gaxDHFJazyKqIBErN94etaGqTDV4pYdOh2Qqu1lPQn1&#10;zVLwxE9tOLW8u/NUfMqlstx1qTR97aDE0+/ktjcvcxRSS7VKNznP8qpauZLFJIdVeNTCMBiPvLn9&#10;cV2iRafqj+SAwUMGZG4JHY1X8QeG/wC2LbUZbhQ8Pk+XHgfcYHr9McUQtsXGUZabHMaUbu+SM2rL&#10;5K4Y5bAxU1lHc3WrXnnSxGNEaVi5xgdh/WkXw5dWlqklqxW3iRUbLcE9+Kz/ABRY6pYIt3FGtzbP&#10;uRgqnLsaXIkxKlK+h0sC6eLJfLIKsBuzwCB/OsHWPDGj6vqixvIqxkDzJl4/Wq+mT6i9ncG+lS28&#10;5QNz/wDLNQOwHSrFlJbwRRG3bfE5G7ef4fX8aSlKL0Fzzp7sZfeE9KjM2n2sh2qQEbdyU9fxrnNH&#10;8F3Wq+JptMtlENqVdgSM529ifzrpdY1KPTb43zRExH/VMOhNJZ+PJvIElvCYElLRs8agvg/41rGp&#10;O9yoVpX1Vzp4/C+g6LpjLdMPNaMReYBnd7A9q5PxL8P9K8T3iXmlRpaWoXCoOgx6+9Xptaum08C8&#10;wyRAlUIILZ6E+9Zdv4wjsbkxFWQA/PjgA9xS9vNPQl4irF3Oy8H/AA7t9DZ768EN5O0YVXds7PoK&#10;1NYFjp8JhMKlZH3IQOR7VwM3xJu5kQ28CmBWKZkyNzY4/Gup0TVJNS0cX3mRutv1wc8+lZVsRJ7i&#10;VepN+9oS2ljI0iNGbUWYyFV0wfp9axpYV8P6q95pt+oluiQ8AjypX19j9K6OHSpGWDVZVVGZTKsW&#10;fl59az79bbUJn8zEIhwWZVzgegq4VHY2craPYhmjuIL6zuo4be9vLpSSXQv5K9AT/QU+58O2t5Zu&#10;bjEEm4bTjlz6j6Vf0HVLOG9ZoY5GESjDN3JHHHpVbVddOp6jKsMJIhQhpFHyj2FElpcFW+zFFnU7&#10;eW10mOztna9Ai8sIsYUD3x3PvWbDZ6hpM8F7PA5d4yu1RnacYA+tP0rX7x7zbDa7wGBBXoF9x3rc&#10;lvo7mwdmmNpJvyCOSvvioUujM5Tf2kY+0h4maXZIFxJGD8zE+3aoruNZLgEtLLBnHTPSp/7OWK2e&#10;6O/z5Fwjr1J7fhT9Bs32xi4mJEY2TDPCA9zUMnltrcjtbGxuLbffTFYMg7FPOM8An+lXL2xsZCIb&#10;FAgVd8pkPCgdF+prJ1LTZk1T7bZs0yr92JTy39BUdpa32tarFMZjaWe7Druz93oGP1ppWRVp9Hob&#10;qxRyomneWDK5DsUOAvHGT6VnR20ltPJEZEEKPtYg8v8A/W61u6vNLplpa2sdqq3MsTFpQvJGeOPS&#10;uRg0nU/3kc0kxFwxcuuWzzkhSOKTYKDexp39rpt2wWNmQFjuDN8oTtU1lewTWVlCkzxx+e8Eci4D&#10;Mo75/rWfDdQTXqQNCpijwWDDG49s1clgs44EkjjUuqkmT+GBSc8e5paia7lzVzaxvBa2kXzSEYmG&#10;d0oz82T6e9RzXljo9szQRxtsdt5I3D2ANZ19qH2mygEMgeRQyxhR9w/4Vq6XF/aemR2MxVpYAdzP&#10;Hwxx0AHf3ovcSd9xlvf3WqzW9ykrB7jkr1KgdKtX3hrSbqNNJmRkjf8Ae3axvhJQOdrDuOmT71DZ&#10;aVfaXdG8t5o4lXIiycsD7D1qG8u5raBpFjdpmkxLMVz1/gX+tVGbgWrw+E8g+MPwrS3s59cspYzE&#10;xZ5II4ziJewFeU+GPB3iHWHl07T7e5KsplkVPunZ3PuM19lW62M2myQXcjT3ExTEG04Xn7x7ED09&#10;a5uLSLbQ9duL7S9zxndHcIhCZJHUZ7+9dscV7up0RqQmvfWp866X4XvdL19NOuYZI5QQZUC7jnGR&#10;nFfQfwVsraLRbnS4dKC3kl6JzfXIVgwVOme2OuKzdO0HRfC/iOXWdXvRfTTJ5uHyPL4+7j8ua7jS&#10;459N0Iaho8SGaeNpED4AUn+IZ6Dmm6yexUpxtaJx/jXw3NZ6HPdaa8X9rreIbdlGSQ2SZMnuK6X4&#10;XXaW1hBNNa3P2m4jeNzcykiR1ycEHtmobi3u4bP7VqE6S3EcfmSzo+9HPfAHSqU0N5q0SX8Zu0ay&#10;b7Qku77qdMEd+e/pUObZzyi5KzO/MN3cRQ3F4IvKmtjHIqgbVY55A/u1iHw/aR6Yb2SzRkt7crIU&#10;H+tx/AB0J7iprW9vZZraGR3kEkCkSMuFHsKsaeWubiONJEaLn5Wb/Vg8cj1pRqsUG46HnviO0ltp&#10;ru906RrN43VYbfyhI7qNuX3duTjHtVu28Q6hpuj6rbNNBJeS5JRk3HeO5J6euK2vElo0mpy+RrRs&#10;tOlIiAjQBpmXnccjoPQU+fw9ptvpEt3GYbrVZodkDHgEseS34V2xqJrUJwjuybwP4gk/swDUL2S4&#10;kuCo8uEZZmboMdh6ntVnxjp6+IvDV9o1jCsl2zDYV5fAP6VwPgi4jGvXVjeakoezYoxT5d7dlyew&#10;Fem+GdSsbdbv7GwsLZm/eTH/AFk3Hbvg+tJVFFmakqcr3PDNP0Wbwvo4068tFkla8lWeMNkROMYH&#10;H3jirer+CxYxHVxNDa6jLEZEWHkImDtx7n07Vq+L7d4/FE89vDayac0onuDvwqL/AHB/M96wv+Et&#10;tr7VxZW9rIcsVQeWSUUdAPUn+VJ3bujpdWT1itzzDwbb+HpL+6i1a2vYroKzQyK24Bu+4ep9e1eo&#10;20eizz6RNprsYLSQ+ZdOqkwEDj5e5J4zXPnQX/4T61sEhRIrmQt+9GFDnn5j3Fd9rXgYeG7S6vba&#10;Y3kqD5UI2Imecn29vpVNpdSpKUVe9hdI8B6TJrdlf/aRc28TvKXaXcME52n0ya9Pnit2s0muFgQF&#10;maI5ydo6AegrxrS9et7XwnPZWj3p1u9uFiKMAyJETzjHQ54Hfmuxh8SRwxPoslsbS9tuZd/IGF5B&#10;Y9TjtXNOtI461SclbojX1SP7V5dwLhnZMcRORuGcBc+1XLkXulWLS2EcckicxPIu6Qqep/OuSW+v&#10;oPLeS1WG2nXfGyk8g9H9hXbab4mt4NFS7ktLeS3x5ckxXc7H2HelDEu+pKbS1QmiX1014ILtfOvp&#10;YBI8jMERW9Megrzv4z6lBBot01zKDcbTDGy/cJb0r0aybTJ9Sub5bWNXuFDYb+BAPlAHrXjnxL8G&#10;X+o6ktlpbmWMkzMGl3bHJ5J9PYVq2ps1hT53aJ5vb3eqtHb3s1wskM26FELfKu3jJx0Ga73UfGkW&#10;j+F4rSXT7a9Nwm55fN8tZHAwORzhT19aq6L8MdU1bU5NHtWlt7W0iBkkmXBBxkgH0J71dufhDPMb&#10;I3TLbQx2rB1D7y0megHqRVNRjuzoeE80jY8M+M/FWteDrbS44YFtYjxK0I4z3A71jeKp9e0GPT9Q&#10;kezQpOVDOMmUdTlT0rpvC9yNJ0aK00+1We5tpPLdJDwi9P8A6+ay/wBovR9Qu7eyuIFZ4oLbzJWC&#10;/ID1xmsZPmdiJRhF2ijLufFniL+1pbuXSbPfcRZRISA6LjkjHUY9afp7R32gHWDr1tHZPL5ZtY7o&#10;C4Bz1Kg5KivJfDWtXekway1pOqXV/Z/ZQ56xqx+baexI4qfwhc+H9Ju7S48RaXeXFjtKhrOREmLd&#10;Mbn+UL+tJ00c2iZ77ot401nEWgjjtLabbNLGdykD7uCPbnFd7H4pihvPJ+0NdRbMR+YeWX0HoK8C&#10;0zxs0TTw+B1azsIIvOnLTCZlIO3k4C96v6hrg0+HRtWvJLlbaaBmJ2ZLyjqp9BmudxaehTlzLTY9&#10;5hngmaORvktophLAEG0Fsjdn2xxWJdabBfQXdraWcVwzXJa2MZ6R5Ld/QmvB2+IWraxdS26tMtuv&#10;EUCNhAOmf/r17D4TjudP1yO2/tGGWCyigmaJZdzcgEsPUc4q5Kf2ggp9dCnpGrj+0dStbCO5HkEQ&#10;yRk8NMRjag7Ywa6K/j0mx017iJbiHVHiWUvIfLjJ6Y/2zxVPVNKSz8WalNaQtEbqY34dvlDOe3tj&#10;0qPxHeQ61pltut5bhoU8pIyduMNncp+vr1rmlJQehq4X+E5K+vPFul2Vgvh7UYJDcXDq8XkjEbkl&#10;uT3OPWvI9e8ZalP4uurq4AiuJWMBTbj5unb3r1Pxn9u8OpHNMxksp9QTG1eVPHBPvzzXI2Ph/SNR&#10;8R3yatatBFqMrXMFwg3G3+Ybfqc9q1pygleRnHDxlP3kP8F6so8Jahb6tcXGw3qq0eM5cdjjpuxi&#10;vR7PVdPj0i6WOJ4/MKx7dxYcEfy9a4rU/CTWeq30NrdQPG0qalKB3MXPT3Gas+G7z+1PBFtqUUIk&#10;e/1GaGUqDmEZyDjtwKwnPXQ6lQS+F6Hsou1/s2C5uGR4YmR9zcsh6E1yfxg0aeSHT5rWzeQC7inI&#10;TPzDcOfyJroZ7UzeAnjW2LSRx7ljBwZCOvPrxVDxXrN1H4c0qS3SUTTwqhIBygA5JHrXL7Rmyhyv&#10;QuMLmxkttO05VgeWVeScDJHJPtjJp2u3008X2CSNpo5SFaTGBs6HFQ61qiQ6jaWcjF55EDKW5ABH&#10;U+lSXKLqVrYSTbrd0uBgRsDjHTkcYNZSqbMz5byd0Z0fkXV9aafaq7R6eSQjkHjsC3WoIvErR2sE&#10;F3Yzl7q5eB4GXLxgH5cjuOOBVq8sYNMvjqkK7o7hx5xCZDZ4yT61pwafYTJBJJ5gvrZzc2zenuT3&#10;4rohUVjD2WtjI1XWYIIUu384R2+ox20rIo+XIyCfTuKral4isZfEcfhi5uNqSyiS2uBgFyW+Ue+K&#10;p+KYLv8Ata/uPtyW9lPbhtgG9d3oePvE96y/EmlwzaJZXEPkSatZzIsZQndJAR8w9dwOKtxSOaaX&#10;NuX28XLpfjJ7PVd7yM/lFGOQhBwMr2z61a0vV7O0mN1p8pjnaYxXEFw+CUDZ+U9q5HSvEWoax4qY&#10;eJbSG3WazkDXIt8tMY/uszHr0xkVPNNoGu+EZNQ0qKSHUQGDiRsFMHHUdQ3WiUFEnZWPRdD8Uafq&#10;8zLAzw3MrGG3eQ/K5U9vf0q1d61p8169pOzxXYPlvFnqT1wOxrzK2juoLzSAt1DbRWkQeHyzuJlw&#10;Dub/AGetei6hpMN1eNqaiJ9VZFZ3Q4G3HDD2z1qb3W5tCleN7mI+gxx3UsIuD5c7GRHwGZQvAQ+2&#10;a07uw8zw15Jtlhm8tTsU5M204IrN0U3Gn3c8V4xIdiS7nlST0B+uK2bNrjVIroOs8c0O9AEONnHy&#10;v6YNObuOUWo2KHhvTc6stwZIpbpkxJCqZV4ehDH19PepfEHh+zjuDdWbFJTLtSQyZVexVl/h471b&#10;0owLHby2mpPNK8bQ3MbJtLEDIye/NaNtaaXdy2lxMrW32uLyZSULoXXoT6Gsnc3p6pHPeH/N8O38&#10;XlxGSJnfayz4G09iTxmtrXtLi8QaRfWckjxNdfOoYYJb144z71dl0GN9OltZIIZ0ibaombIYe4HI&#10;+tUVSPStej8q4aOC4Cw+QzZUHtj0qr6BKNpF7wDO01vb6bdZLW0GBK3yuCpxgjv2p04X+0Hkmt2S&#10;4m3RSYUbW54JHfirdvHD5sry3CQAOQHY/wAeOBntmrj5ktLZp5TDcb9qMo+YOOg/KnH3TSWpxupN&#10;qHh24s7i1YyW8gaKVkJGExkE49M1e129v/8AhGJJLKEy3YjRiN5+aPdgtnvwa25INF1WwkuIS0ir&#10;IVKMpGxgeeD05qDUrVb+0uI9OvFjuYomijkBwVPBwexGa2SXQwlCNjE02/ktZILW4m27YmdcuCJE&#10;Iz1PcUy2aS7t7FbdbWRcSpEEJCyN12t7+1cz4z0HUrvQAtvMVuLSJiVhcDk9ih9D6Uvw+0ddK0WG&#10;KYs1637x5xNvjEo7bP4T7inJLe5j7J81yeTVNvmNYwTrcW8oLbF+5zhhj09qyfETx69q0V48kt7Z&#10;LGUliddoUHvkdee1dXql0NNu9XngWNPtKo2Sm4/Nw/tjk1ka+/hXRreC3fzmunO6JlQmKQ9dpHZq&#10;iLVyJqnHU4Xwn4iePWZdF1OF5bOL7hThgmT8wHQ49K6PV9evrS3ltdOvFv8ATIkLIYwXeEn1z0B9&#10;PWs+21rwrqV3c/ZtLto2iJWczjLFfUHjHNZWrwyaT5GseF5JbUx/uruJm8xWjbkHHpnGaq8Wyfca&#10;Re8+3v4rfUtPgt4rsIPtKxqFdDnBOO/vXJePte0e31ext9PsbX+0JCRcOkXIYHGRmtnXNQ0vS7l7&#10;mO7ml1O7gDPHtwqZ/iB6HnqK841e0tT4nub1b4LLZ26k+Y2d0h54NXRiucnku99Df8Frc2msX3i+&#10;K7iaHSpA08DPhnQ8fKPb0rrn8eWeu6ReRzQbrixf7VZSR4y0YIz+IBwfWvD/AO1dSs4bu2gunSO5&#10;GJgOQ4zmk8J+IZPD3iJNQaJLiMqY5on6Mh6/jXfUotxua05Xkl0Ox8VaXFdXmv2ZaKGGRU1K08tf&#10;l8vHzEAex5rg/Ot9KuYLzStVjnZGDASW7Lg9xhuDXq+oXNlaw6ZrsQk/s2NjZuCM/wCjS/dGfY5H&#10;4Vy2g+Al8S63qml2l9bW91ZEuqzttEkfYj8CKrD1Lx940lRfNoWvBmo2o8V2f2m4j3XjrJtWPC7j&#10;2Pp+FekeMtGj1OXVLDRrVHu7Mfa/nfLeWvLY/vD29q8tm0bWPDPiez0PWJjH5MqNCD80YVjwwPpm&#10;vVr66vPDnjfw/wCMLyT7PYrP9nmuYlDxbXGGDKORwfyNFR++mi5R9xGf4Q8ZeG9dtZdL8VLf2sxt&#10;Vt7a7jfcBk4Ksv8AKpbX4di1ZtVW4hls9Pw7qWJEwB5yD0OOaj8QeELY6prXijRbYwfZLpZ7Zo5c&#10;rJ6kL3XP5V21jrmn3Ev9nTW9zp95exxSq1xh45JNvJC9x2rkq1OX4SE4r3upxc7awni6SPTVcRbE&#10;NpbrlkkUk4x2YVD/AGbd65JqkV8H0/VrS58yaNowy7Sv8IzkA9a9J1ywa4uLSbMMZsodpcNja7HO&#10;Co7ZHBHTNed/FzTpJHttQt4nttQmUi4eJ8KRjjpURlzaIwnyxs1uaWg3tlDoM9ja3s2rDywfIuI9&#10;kkLq38JB5Ga4nxZ4iurPxE0jQPbXciKHQjALZxhuenvV74SaTqGp2V7qkcvk28cTRJIj/NHIpyCf&#10;Qcc1ifEnV9VOpWTalp+mTzSQfLdQNu8wfXoT3pqFptFVqUlKLlrc7ya5k0GxtrxpJbSWIoGhj+YA&#10;E8gNnkc5rT1rXIdE1qCS3me6sL5hMswIDByvPP8AOuO8IXi6p4YOi6nZzXVleBpGkilxLAy9iCDk&#10;VoX8+m6XpBtbGa5vLMEM9rLMMD1OCOf+A4rJ6aCnGK3NnS/GlmviLyreUTieIogCgbZgcjK9vr0r&#10;sPEGpsZm/wCEgh+3aXqAIkmt4vmtZ8fJMFHUAgBq8SdrDUr6zXw3o9rbT3UhR1YsWT3Rj64/Cu+0&#10;PXrq1jOiCa9GoQREzpgbowBzkn27j8ack4tSQ4r3TTi0mSTRBqFvZGGHAae4WYvz0DAEZUVmTQxf&#10;b2ljaGS1OHi8z5SH7fN6ZH0rRh8Q6jDprvY2N7flCPPnlyAUJ6rjA47ilktYNS09IXRbrTbt2X7S&#10;D89rKT91vYn8KzbvqLmbkaUezzIXkge2F8gM9vLGNhkP8aMOKz7KG4jvtTSW2aexm6XEeFMUi9Cw&#10;/KsbxBqFnoemRWRHnrbSKsfmsQQwPOCarQ+JJorG/keSMxbldG4zKCRyD3wKz9nKew41Wpto7lLK&#10;38SaQLe5htkubZV+0IEwGK/xn1+tXU1jVvDIjvre7huNNiAiurcS58tR/EU/ixXK6TqMOowjW7Zz&#10;JJEPJlt8gh4yPbvU+j2KR3M0xkElpfKYEQsMtjow7Z56daxlFrc66bdzr9R8iY/abHyGK7Z4n7Mp&#10;64/DNczdWMOo6jLCw+zyJKtxFJt/iHp79j7Gt/RoWtLS0eXIFsxt3ymAUI+U4qXWrVPslxcQTxLJ&#10;EAVTuw749ayUrSNpKyucH42zptr/AGjb28wjiuAZvKU4If8Aix6ZqDR9C0iS2u9Us9UBvWlUz25j&#10;/fISvBT1BrtJ7jfpM9vMiCWWDzCvUBlPIAPUH0rP0+3sXmGoWE0NvqCqjSRqMNKucdTwCK6IVVsj&#10;BJK9zgLezsW1eO11PUNRlsL1WkzDEAyyqduCpOMfiDW54S1aBdfl0ixu7iGSJHIQLhgo/vL61akm&#10;8Nxa1c313Hcpf4MbRPIFYsT1A6HJ6/WtkeHNPuNYh8TW7GK+S1KyLHIF9vmHUn3rolNNGcakWkux&#10;4xbaolnMbWISXc8rAy3MjHk99v8A9eu28dXy2nhW1lSNj+7zy3JNeeyQ7bcTs8UaqeAW+Y/hW34y&#10;LR+FLWWRiA6DapOSfrUKzaRdNN1LnBtr3m3kaTRrErPiRl7L7D1qpeS/6W6RpEInIw8q/Nj29KpC&#10;zluALqIELnhu5+laetwzR2puGwCQAoA4Xjrmu6MYKWhEYpNpFHWoY7fVYo4WjRmAVVi4UDHTHrWg&#10;jCTSl/ezRsDjk4UjuT61yKKDKbie6YSdUGSWNaccT3ca+ZfbQyjq3GBXY42RHN72pseBtUs4NcLP&#10;C0yqDtbPQ+v1r17TtYtNQsZ57iHbPaEbJWOMjqPqa8cvrXTfD1rFFZ3hvLgrud1GEjJ5xnqaXwtr&#10;sn9qxWtyzJay5Dc9z05rlr0uf3kZ6qXNFnVaz4w8vWnjEckqOMFgMqD60W8Fm8a6nfhmLYIXPyg+&#10;mPSsPV/Nkty2n2OLfd807Z59gaZo1/eXlpcQRIPNhwWXqAvalGF4m8lytPozudKvrO7v1uVS32Kd&#10;oWR8KGxx9celXdV1pxLBCJR5cYBQKuB19K80ine4vIrI+VbEHLM7ce5P9K6vTotP+1TYZp4wg2Fz&#10;jn+9/wDWrOpRUdbkudnZm9NqkNrdkcJu+Z3Y/LzXQ+Hdfsp7OWDc01w/zK5X5V4/U1j/ANmtc2MT&#10;xRQSBY8ZkTIU+v1rmta1O40TUbdUzJDAwOFUAk+lRFRnsaSpuylE7+UslszSSsXd8qM9vpVaFEW1&#10;ly7Nk5BYZPv+NZ93qdwyrdR2/wC9dQyA/dRfT609NSFvYhmbfdFC5yvC+nFZqMr6FO8kmjP8YzWW&#10;hwl4pEa4kUMGZwNprM8D61K14Zry6uZkkyeTuAwOMe+a57xUImzfXEgmuJTtjRjkr7n0+lU9Bmut&#10;CvFeS5Xew4TIbyweuPQmu9Uvc1McRH3T6BtNZbUdFKuv2e4Q9QuWA/8A1UmqNDp2jPdahLNFb4DK&#10;7fKXI9ax/AmpW8kAi8wGWYFtx67h/wDWpnjfT7vVLNLiSae7iQkxwlvl3DuRXLTV5crFh0pqxy+o&#10;+Orp5Qlnp9vJHJ8sYbI/4EQOtdR4C8Ba5fSLr9xMIFVg4DfK7Hrke1YXhDSYbKZdR1jyAu48Be34&#10;9q9Q8FeMrKS2lVY3fZIeQOo7ADsK6qi5fhQ5VYwfKXdfvrHT1hRbVmk4Z9mWbHcc1Fa6t4b1GZTd&#10;zxYIJ8teMHtnFYXxK1T+y9NlvoUaOabOM9dpHSvDvDWtStrl4kpLmePKDOPmFKFDnjc1rKUIKUWe&#10;yeJNe0m2uFSO6CoW+Vg3GKoaj46W3uYEt2EkmM4Qhgw+vrXjutma4kdWkYlc8Z7+lUfD95epqcCB&#10;fMSHLbSOAPWlLDaXOWspv3rntdt4lv5ZjPHCYgzdMkgexJrsLXWl01VXVJhIZ0G1VGSa810+O/n0&#10;sT291G8YHLx8hj7GufvLnW5HDyM4jD4Vh/CBXF7G7Jgpct4s99t5I5LuGS1kjh80Ydj0UVchW2Yy&#10;P9odUjbDyHJGfY15t4SudQ1a0hWJo/MwRt8z5sDua7CKZntzatcZRQFK+/qa5+RqR008Q5LU2pbx&#10;bWISmOVockAMxPNPiljurcs2FODjK1z811O0MNlJK2wvkKw6e+afqbm0mi23WFUZbIwPoauO+prJ&#10;6JwZX1WSysbt3+9c7cGVmwauaPsaCQ/ZkbzVILu2Dk1yunQR3moahcTXEE0i4bc7fOq+ijvWza6l&#10;HAyuWAiiUk5PTHrWkrvYmVSSXMmamraTaalZwpPaWwcLtbbxnH8WKwrrwjo9rpxukjneNM4G8su7&#10;POBnA/KobPV7jxVft9g3RkNtPlj7qDq1WNWe806FlguI/Ifgk8nPrjtVwc9rh9Yqy0NzRvD2iava&#10;Wif2dFHJLwIc/MPc1tPp+iaPcpa2NitwsK8yHJw3fNecWN4kM8a/a2nuN48xgWXAPf2rornxC9zc&#10;2sMf7qN35VOd3uaTlOL1J9q/hkxniTW4bS6jaGNFYAn5U5Ynt7fU1Y0zXpI0ijupkjiIy0S9wff2&#10;rF+JhihsHjs0WaZlG5lPIHoT0FcH4b1TyHVtUleaRW2hgc+WOgHp+Naxi5R5jPEUrJSR6F4h+1ar&#10;dvPptqwCjBnkbCxj1GetaPhrxFFbw3Ftffabp0QKlw+PJwOw965bV4L6dIV+1pNLKf8Aj3glIz/v&#10;49qxL/Vb6e+OjHyLUgE/uh8uQORmqitDJxckmjtG13Tbqdw93Mf3o+VOir6k9PwrTsUa8+1XUkyx&#10;wlRCjuM5z/dHr7151YKsNt52CI0AJ6Z3V0NlqWo3EAWGILagbt7NgH8e1RZjd73Rp+JPBHhu50+M&#10;2022UL80k5yW9cgdK6HTJfD+k+G7WwlhM0ZT94VQDp7f1NcGdVjeQqciJeuCSCfX6UeKY7WODSEX&#10;Upo7e5k+cxKQIx1O49/f0rWMpy0K5qk7Js7Gfxrp2mWAtoSEiClvLjGM+nPpWRb+JrPUL1Lq8hnk&#10;342q5KoT2BP9BVC80/SjDHatcRyoSWaSI5aT060WGi31zKht4We2Aba00mxYvXHfNS43erHCCa+L&#10;U7aW/srz/XrxkKhC4j3evHYVi+OobvTbZ7uHUFGmvgM7jHmsB/D9Kj0Xz2vY4biNls4iFEhGFVif&#10;1+taXjCx0/VLAQXkhS1h+YyhiQ4z6nt7CtKceV6lwajLlmfMPxJbUNW1RY45JJ4zwir0xXNJpWr6&#10;WDI8U0Sv1GCM19e6daeDbLTzeW0FnLceX+4RYwfxx2+tZt3ZeGNZtpm1NR9o4VFRQFQnqPf610xx&#10;NOPu2NPa4eWjPAPh7bT6hfR2htWeabm2WQ7EyOp98V31loun6LraS6hrFuQ5/eAR559u/FbNh4K0&#10;i11zal40R8v93K3RB6KP/wBVclq/hnVbjVLhtJNzJGhKmcMRgDrg1PNGpL3WZezUrxg9De1bxfpl&#10;nqcd7DCC8DgKsvIdPYHtWDq/iGbxTrfnATIm7cRGox+I7CtDTPhndTwxXrG5WMABri5XJOe49vet&#10;3R/CPiLTVW30y0T7KzkiUwgSP6/Me1DoxtowWG5dbkeuTSLpNlpUU6Q3JUEx5+//ALWPTHbrXO69&#10;odxMqWVrD5k0jAed0H4V6hongozXsd1cwSTzx/3Tjn2rrNb0NpNOgt9IihtLqJS09w4GSD/Co7/W&#10;s6dkzWkoRsmfNs3hzUtLdJIFNy8J3y5+4vqufevQIdTh/s2NYNOgsIFjBZEY7345HNeh+GvBt1a2&#10;5W68mQA8kp8xJ7+lLqXhLw+iTySM6HOBIV5kb0FVOSlowmqbe9jzzwvczSeInutNsopYYCsio3O0&#10;YwfqK73VZr27tftt3cNCwU+XFnAVh6io7Hw2NOtgLRBJEzbpHL7Dk/w570uo6Pf3iNPeTKEY4CA/&#10;e9z61i4x6GThHm0ZxF3cveTmy0+3ZXkYmR2PBPfOO1XY9OvL0Na2bHhcTEnCj2BNb2kaVfWFpcRx&#10;zW843j5AvzA+x9K6vwxobLG0mpv9lLjcYx/FijlV0waUdWcRp/gwWsk0N9IqbohLGxGSWHY+9XIf&#10;DulxxfNdFY/vO6uSQT3APSu1vNN0+eynFtfBJ5ExI2N20Z7ehx2rj5fD8enurXczyWwOTHvIcnsa&#10;uVmtB8zavFlmw/sfTNOuJbRnu5pGIO5uVAHWsyz011vodUa1LTFN0cbLk49frVqxezuZVa0hZByC&#10;FXJcjt71tPePZ2sWoebbQFHwUlfDgfTtWMXqZqXKYureHZdYtBbpapZyyjc7sclqzLfwDLD5kd8I&#10;52j6EcKq+v1robTVLabUN7XAU5yzkkgj2puralapHJsumZ5Wwfm4Huaft2tCo13tYo+GPCcWmQXF&#10;/tjLFTsbv+FOluftVncyPcPEyYYRj/loemParU5vri3ji01R+7X5pWfhvoKzGjsLG18/VbxVcncV&#10;Q5Ge5/8ArUSnclvm96TLGl66rxi0NmLGFiELNzuNamnaXpCaxHczOwcIfLPRST6muU1fWNPS0xYq&#10;JgxH3vvflVO78QS2ksU19IluFKssMh4PHGRQ79DNya+E39VeXT9RY207ANw0oXO4+ntVqO/xBHp8&#10;moBZpuCg+bavU5P0rmx42hvJPtT2sUsG/aiMNodvp6VetZre+uvOjWCO8XoqoPlX+tZzkHtIy9Tf&#10;uNZsPs13B5TCNXAMZ4AHYZ96kbV7ZLCVYY4YiqbgHGdpPcf41ieVHNeqsturTTnLSluNw6cdOlXN&#10;LKTTfYfsMbK7gPIRk4/wpJlxi77mIY5Lh9rETx3H3iq5KjPOKy9Y0SSXVRbx3cUFoCuUDnP0OP4s&#10;V1Gtadc2Tn+zrxLUCQ5442fj3zVfS7SG8H2FF3XTs0kjbs7/AHPp/WtVoaN23I/FXh1dQ02PTtPu&#10;I7gRoCrqeC3oT3I9qqaBdx23h2Ox/sqGG5s5CxnVRliOec9ayNc8TXWiz+THEXhhOITF8qh/f6Vb&#10;07U7PVGi8pjHJJEftLlcRgnpg9zSlzKOqIbklyvYq6zrk2p2d7fC2EJVxk5woGOtcPpc0Goaubqe&#10;8RIXJWSDBygP8Zrr5bFdOkvLcn7bDPKpOX+UYFeVXviUafqeqrDpyys48uF3b5Y+eTj+KqjT5k7D&#10;tp7p6N4j0mO8s1/s94UjhQMFDdcd6q/CfWbyw1gWd9Jmwu5hHGHOFyTjOPTNcvocs1pbGS4nmimu&#10;4wVD/cKnvnsfatDw7otiuswNLdXExyNqxjczv2VR9e9RKno1IpKT0lufQHiG4uNLjksrd98agjee&#10;Tx6e1ULIRSWpiYsJJYxubsuepNc5eeIJF0KFtkjtHMYbgvywx2NdHaXdreWMGZd73A+WNBgisYPW&#10;wN23IbCxs7Od47XzZghzJIxO2Q47A1Jcae17GskZjtc8+SpwHP8AjWSmpXFlBNPJmZnJWCNWBUop&#10;9u9a2gOmpWqaheOtvEAWfceSB/StpSsyfaNSuTZTT7NLnS3RtQ3+WZAcqEx8wxXOTaheCLmNpHZt&#10;oAHL/wCFb13FDaXJSJ1McnzDngfSs62uorfVpUcNPNHjykRcgsf54qNGXpPfU6KGO/uNFkKtsEIG&#10;7J6e1YuhGW6uZ7SeZYLXYJyWzubB+59Sa6qe5B06G3VY7VWAEsnVie5P9BVbU9L0ewf7VDHO6MoV&#10;X39z7UWLioSjYpszPZSx2kb+bGGmlJ4O0f09ql02SN7ESvKEZRu8tBksD/WuSg1XU9uolobgRKNo&#10;IH8IPQn0rotKs9QvdItZ7WFRdPGxMa8nH+17VNncy5ZXsyzd6tHcJLCcCWX5d8jEuq4wFFWdMa1h&#10;SaG4WRmSMRQIrfdOOSTXOafpa6e5immzdkEyO5ydxPQVrrp4azaN7t23gkygAEk+3aklZlWtpcrS&#10;GCHbcQq86iUvOEUEFjwBn8OlO0a4QrfW9zageY4CJ1JB7AVZjhn03TBb6RFGdylFVss7Ejl+en1q&#10;tBe6pBPbM6RyTCQLvVR87/X0FUTK7IZrSLTY7m8NuYnQcgLnao9amutal0LTLOMP5kt/iaEKOSG/&#10;wq00l1qU97E8kkcKN8xVc+awGcc9q52CFp/muwfOtFMce4kCMHnAqZaIrl5lqdbo8FvfWMuoXF80&#10;ckQ+VWfaGbrtGf6U0i4+0tGsgVsDGwbySew7ZrjJ7t7e+jkuXjMOABtB2hiegHc+9d39uiEZNlgH&#10;AeRIx91RjGKhS7iT5dCeGGz0qRLO9LRzCL95jgg+gz3Oaw9T09p9cWS3kVISBlZGyf8APvUuqyXP&#10;7u6VjcXE6guXO4hc9CfwpXs0jB1J2d/KTcu7nzJM9/QCruPW9zO8X+FpdXhC248hidhdj94/Wuqt&#10;dNjsdLsdOUTJiM+VGHDDdj5gSeo/rUV3qqXOkIjxs0yMAuwfKgPO/wCpqT7Zc6ghtxthSMfLIByr&#10;Y7H+dW59ivbOyVjL0+1v7qG5e6svIKvt8hRkEZ6flTrQ6pBFe2V7ZbbYx4CrJtPkHoM/WorCXWod&#10;TuTLeRyWyjYpU5Zj659c1S1jxTLp+rQ2bQQtJc7UkMjZAUHjg9ahzmROeuq0NHS7i1u7bdq9wbKa&#10;yjCxR7yWds4Ax34rQ8NpZaRqzXTiQTzM7KJQdpbHGQf8in+TbXlpJJBaxNINp+0KoJ3Z5BY9BioL&#10;yPe0XnMyrJdF5HLbs8fdB/KiNdG8eVrR7kuuakLTU4YiIbm+mQtiJQ5iJ6vj7oPpXn3jjxZY6ct3&#10;HYyzxXqxrHaIWLSu/UyEDgHt6V6TdeHGs53vME3BiDRDHEakdfcn36V5Xc+Dde0zW7240uaMXb2/&#10;mXN1cRiR0XqqrnvjHSumk+Z7lexU9Lnksmv6s/iB5Ynzd3LhZhIP4s8sQOlej6Dd+I7zxDLeFZZY&#10;oVWNAzZEp29cDt6Csrwl4Buf7Xe+117iNoblfMZF3uS3JJ9fcV7Dq0lpo9+1tAEABQTGNQoyBnHt&#10;1reU4RFVp0qXxbmFY+F5tYvrZfEE8KSRyrPLAF2rKmeAcdOK14fC2naX4re/hsVXbJ+6GDnYe/0F&#10;alrrlrcWVwlppnmzwj99cRrvQZ6A1Ylvxc6ZFqFre2s7KDCysfnQemO/1qXX0MPrDtaKsjI1m00G&#10;+urkXUCOzH/R5clcOo6/SptSWSfTzDGzTqoRyrHJcgfxe1XbjTV+yiaQQTXTW7tFEP8AnoeEBH9K&#10;l0iyfS7eOPUJIxJB9+bqrADLfj2rKVddxOMpJXZ4Pq/h/wAVR6+Li1jkaY3fnCOM5+YfMMqOw9Ki&#10;0W61qHUI5tVgUZuJZZ5JQfMmdjljz1/CvoyEQWGoQajbQx2z3Ks0ZkGWbcMbvyrD1Hw74fv7tbqe&#10;FZ3iYBWHUEHJwPem8VTaszofsmrNHmM39vXGtQzXnnajAMSwRzMVQLjAwo9Peu20R4fJSGaQrIjE&#10;YAyW5646VRur4T6pctbOP9GTcyAfOOeAPQe9SRX0l1Pi3s2WVVVmA5K5rkqVrv3TJuLjaKL1vcXW&#10;mXNzcS2wuBIwSFMcDJ+8e1OS+s9Fuluvs/mtLIHkXOQzdAPpWBrNt4guL+38meZk81Q0THCqD/Wk&#10;1zSr66uWSORY5o/u7TnOKzdWXcXJNWZ2LfaLqS9We+aGbUGDFgQNpHRRiuctdP1G31dNTur93hiD&#10;5h3ZIP06ZxU2lxfY9BhhwJb0D95lt20+9WPD8l15c66sfKUEtEXP3sdD+PpVxrySsyYymnqcVf8A&#10;iLQYdSu7qS3lti+5So43HHFN+Ja6RZfDUalqeuTRecixpaIS7MSPlUDPGe5rd1n4eDWNRW5i2fMP&#10;MeMdSQOBnsK4H40+D9UGiQz2jWpUN+9htyzhX6biW5zj0rtpVIyejOmVGUorlerPFTcW8dsJ7jzF&#10;Dl8IvLcDgHtye9ZyarcyWjW0rGVG5UP/AMsz7VpjRbpfMW4if5OzDGBT4/DF9FLDcSwFIWO4M/Cs&#10;B/Su3kViPqlTdov+BLHT5b8TeILiaDT44ndhASHcgfKoHfLYrr/F9xr1l4S0NrS/Z7O/ge6NuFDe&#10;W33WAJ7GubaO4vGslhtIVSANujiU5ck8g+vFeqWnkaxpFoug2bpNAyRSWVxCJFVQOWz7monZasHS&#10;k7aHn1hcQw+HLWGxtwLqR1LSk5A6grxyB0r2T4VxLD4fubjVFjk1VbcFJ2kbeqqwICjpyK4+98Bx&#10;6PfPNcXCxEyB8IPl5PI9sV2vh/yITZu0MgtzM29c/MyEEEn8a4MViVyrlNlQaTN2/wDE2p+IrmO6&#10;MJ/s2V44XlYDeOODx24+tXIvsbahNbWN0t8kLBXkQEFXODgA9q5aK1uIfDt0sGDDCGePYe4OQD+F&#10;bvh7YLiRYwyyvAWVkOPM2gEH615M6knuFOkovQX4rrcS2+lwWtqJo43FyhKk5dMgqR9eefSvONIa&#10;91nwpdSqzwahY3UsyxxccMc/lkdK9802SHUNLFxfAqIxuyvAwRyT+NcVovh06X4vv7uPYwntyJlA&#10;+XIOUx9RnNbqouQ1pU48zvuc1oena0TbNeXCzR3mnTsJSRhkbB7fxdRWTptncaHpC2OjvIsMN8VJ&#10;bjKOmQff5uK9Ai1KyngsntYGhtopmt3Vxho8/wAOPTOaYlkjWslrNHEY3i6kdGDZDA+uKwlUu9TW&#10;LjbY3bG5vJbu3sWiCQvApIPOGxyB+NXILKTUYbS0XEk65beR6nBBp11aQLcWNzCzYULEuepyOSfr&#10;ircCva31vg7XHKsvXk1z3sxtroZWuaKl9LcPPEyt9n8tmAIOQ3+FVdGj2QS21upMMDKUzzx0PNdx&#10;Bq8bXHmXyq0RPlyEryM96rf8ImsDvNo94tzay5fZnLAk/wAq6IpVI2izNz7nMXM0Udp9njZXLyyF&#10;cjoFGf61chFutnE6MZGVQ3IzgEdT6CuagtbqzdDqMbHF/IkkanB2NkHFa9nqGnxRzvIm23j/AHbl&#10;+8eMbfwqYvkdmYzptHKeJ9Jnh1G8jnBFpeypLHtzkKvQL6cnNUNVtZ7LxGlsQvlTMGFxuOUcdR7Z&#10;44rv7W9tX1CCwWMIUjQxszblKN2PviqnieCz+0SWu10U/ejjXcsiMOTnt/jXffmRxTaR5p4t8O2c&#10;+tQwvqyQgw4VJHYkOSSenY03X9B1ix0ywvNGifN2o89JFA3MDjap6cjFdXceFVbwtp0OnXIuZlIa&#10;O4nXOCr5CE+/StOG8urszx3Vo0UabPNRmwsbH0/+tRd2SZoo6dzxKLxJcL4gudO17TGtltWEMUDk&#10;+ZG3YEr1r6D0C5E2lx+YrJLHAYHXPOwryn5civL/AIgeCbmbx3LqUNuzWJCTsUPzSSEfdz/jWt8P&#10;tTeGf7DqMzpevvllSQ4aPbwoH4VdWldJxNoU7LQ6XR9OltfD4+0ag7PIjfZZ5AAGZW+VWzx04ra8&#10;OtcNZ+RLdGG/IMj5AywH8Deg5qW40j+2PDM9jMHjWdGBdeBG/VSPTPFcz4W1HVZDdafqSZvLVEjF&#10;wRgzDBABHfGOcVzuDCSu7G5c6bmS1VRNZKz7hEqFyGXkgN/nirUt4JNRNhKifZ9Qiaa0C/KBKn93&#10;Hfvj2NSWF9dLHH5kzRQDDq27cUbpkE/y71NLdNcSWbN5YgtXMkci2wDK569OgNVGPOrMSTVri2mo&#10;PLDG0kWy8wVlC9yOmPeoNTtGvr2KSaNVltYzNG6nGexBxWhqx0yaeK4kjVftMYk9gR3xUrg/bbZ9&#10;mUPK4/utwfwpSoO6aKpzg2yvol/NdEtC6+U+UmUx8q+OGORzmp7yC4uNLa0e423WNyt0bI6HHpmm&#10;wwyWrX8MSCSOD5lY8MFJx174p99J5kllexxnzIQwfafvZ/pU1ISiaLlK2oxSRyGXywizhTKVGPm6&#10;Z9M+tEkIt9Wt9StIkMDILe7QH7rdQ349K19LuPt2myi5iVNjnb6EZxWNezNZ6tYzTA/Zbkm3Zegz&#10;nKtn1ByKzU5LQtxTMy5sfs0q6k8zSOtwQW3D54XGCuPUf0rmzHNpelXcklkjpb3DvFIznLKeVYV2&#10;+o2sYt54Sd0wbzIMjlT249M1meJtHbVfBeoSRzuXubJ08ocCKVQTwO3pRCd3ZmNal7jsebeIvE1x&#10;q/hk3ml3EXn2lypnO770bjlT+Ncr481y8uLuw1DTrZytrErlSPMUsv3mI9O2Kh8A+EdSk8MXU/2y&#10;H7PrNv5cUfO/zI23jP5FTXMfErWNQ0O9ijskAW3lazu1IzjcocfoTXXCHv2Wpy1cPyJX3LPgnVZt&#10;V8eQ6q1uk13cHf5SoqwsO4I9x+VdT4xvofCvivT4tQtbo6ddxPcrFbuA2w5+UE8HB4rD8LalYapq&#10;2mJpGm/2d9tjEYMfzMsqn5iM9OxxXO+PvEF1rL3FxcXEbyWshhKsv3jnDBf7ucZxXQ6anK1jmrc0&#10;VGyOq1fxxoepeI7MafZyXNo8e10ulAeM47MvB9a848c3wxe3ByjXF2EBC4yqD0/EV1vwy8C6lrWk&#10;3niK0SJoocoI92GDY4IHpVbxd4G8SXdpb504TSxo8jRqQHLnr8v4VpGMYVErnRDDSjGzd2zzez3t&#10;bz3Ux/cqAFGOrHp/jWXcOz3AkTceAMfSvadF8EaNr/gmO0TUrew1O2Zg8NyxUs3cY7/WsXSPh5fa&#10;Pd/aNTggkijkAGZQQ59BjqMd66o1oK5fsUpWuaXwZkXxV4f1PwPfTpDLPCZLKSQ8Bxzj2Ar06y8G&#10;6LapZXeoSXEMk9t9lm1EEqsEqjCscfeVunPHSuXl8FWsXiTTPEHg66hs5VkzcW08m1ARjhSeua9K&#10;vUh/sUwTx4E8IWNYvmBAbcR6DFcU66i3y9TplNSh7pkQeGptRvh4e16GGa9s4A2n3rKf3i9dhOc4&#10;GOKPGVumoaINJYNbIYkGoxQgYkZe69/oa15bmPUL+CHUdQa0xAAkkoKox/2T2NQatpGk3EAh1icM&#10;wUqL+1yzLjpkdBXO6utzkkueKjexzFxBLpOjxXEOpKNORCIJg4aRl/iDL0bb3A5xzXMeLpNYl0q2&#10;vtL1HTtV021k3W8trKC8aHllwfmAz2Nei+N/Bq6noMei6IpW3uPLea4uCdsUo6OvZcjg1y2gfCy0&#10;t1ls9VuJ5BKWUSWhKoHHQknjBrelKLV2yVh3KTldWNCy183Xhi21GxuJZJmjj3RiQ5lI649x6U7U&#10;pbzVCosrtJrSeRYxC67WilPRt3QZ6YrG0Hwr4u0dLyxtLdre2jui9lcSnaEf19Dnv601fF2uWOpt&#10;ouvaTCDcOvmSqvlqWB4bpRa3whOirrQ6PwF4buPD2sXmsTGdI5g0V/ZbQMHPDAjjB71Q+KEWgyWh&#10;k+w26SadINhiJyCevHQ//rruxbvaafNqkMk1rcECOaK5TIkXggjPOK5vxnZW7eGdTuruGIWc8auJ&#10;M9GXjIx9ay5m56ir8zXoeRaTrVjY+IPNnM8VtLF/yyGRk9+exrutTW9OsaReebpiiTDW9sUOIwR9&#10;5v7wYflXh11q1xDcGztZ/NjV/mJUEMAenNe0faRHLY62UtZLRrOL7P8AOdocnB2jtyenat60eUlJ&#10;8qkx/jOK3vdCSaRDavYX+12shzbhv41xgsvqRzWZpto3g++l8RWmrtqhO5bgyZDLkZVwG5Kn3rpP&#10;EpW6m0+GSOVN8h3sw+RhjJUkdfUVh69daL4ms76OS1lM0VvhGWQllAONoI6jPY1lCWlnsJNrbqaW&#10;i3/iptLg1rTZmnnndpJFhw52+hjHGCOvFQxNfRw/2np8F7o5uZGHlDJibI+cc+/IB6VoW2j3Phnw&#10;7pd5o3iCe01AbZI545AFkUjpjvjuKuDU9R0zTodY1jUbbVBeTj7RDjMRB4yB0D/THNJ2+yW4xUrI&#10;pSxpqITT9YiL8h24wG9HDHoaxtQ8N3WlXUNwsn9paS25JLRG3tGxHDeldXe6to0yvdFkNpp7hYnL&#10;ligbs3t7dqzH1K5sbO8vLSxuRHcqZIm3cMQcDb7EdqIOSJ5+WT0LXhTT4dJ0KOdbR98nG6NuGQno&#10;V/vCrtgs14Z9LuFeSKGYmC5+6fVHwOhFP8LsdWtEs7WT7NeGPzAg4Ut1PB/HjqKvK2p2Vrfy6l5M&#10;ibFdJ4juyvTnuMY6e9ZVUmmzpg3J3saOlatqMly2m3E263kI8wlMgsPfqD/jWr4gtrUQxLn5zlFY&#10;HDBuowfzrj9WuTpkaXjK5imZcSK2CN3Bx68V2V1ALrTYy5wYUikQAcvjjP1rzqqOqK5otHO+I5Lk&#10;2dpeSsN0cph3hdpZf9odPxrlrS21RNekWN0QiIgLKQqnJ68+1dJ8QS3/AAjatMyi3+1qC/OShODk&#10;ev8AhXP+K2DeE7uTzBJII4lcMvPDgAg/Q1VJ2a8zCSUeZ2Kev6JrGqpt1H7Dpr2QM0d2zZYp1BJB&#10;5XNavw21me9ae2mhikKgss6NlXwOgPcGvArd5rfxJIsNxcSxRSMCrMxwncY9q9q+Ger+dcRrp+lx&#10;LZ3IK/aIj8qyAZxjtmvTrRcYHPQg5fEjktIsH1CNbjbuWRfmwv3aZ8SWaQR2axyyLFCFUKO/0FdX&#10;LBH4fsrbUNWeOC2u23QQRHBHPGR1qbWDb6rcmKxRIRsy0j/KF4689a4I1UnzHRTg1LlPJ7G2FvYe&#10;ZeZR25EbHB/+tUN/Dc6vpMbxuBBnhA2ce5pnjqzs4b+ZvtT3GzhmVsKPz61J4NhbxDa2mjWcjxbw&#10;w3DqSDXpUI6e0MpwVCpucTfaa1pMUMyu45Ozp+dRtHd7EaTO0fc4xXvPhX4Z2CSySXWLi4jPz7zl&#10;SK2tY+F1nd+WiyQwbl3MU/hHpXZ9ahsaKNGW8jwfR7CC8tWmutQt4tnBSVsM3+6O9R3si28kMUFv&#10;GI43DEr1k57k1614k8E6JpHh3zrWCRnAwXcglmHcelefWlqNdikhjt9l3EMmNR95fUf1qlr73Qc4&#10;Q5FY6WwuU1Cxu9LACgoZ4EHT/aFcpZRyeH9cS+l3CBzsmX/YPr9K6jU7V9DGm3tshbywpkXHbowP&#10;4VT+IemyS2qziJvLkUOnpg/zrKCtLyYlSk4cjMjxRayWOpLqFo4KsN0b9Qynp+Bq7YeKmjsB5dmk&#10;LY2g43AHufarvw/0i78R6DNp85CNY52M/Vo/T8Kx5tAuhLc2EMbnaxZcDrWsoRlozJUnV16o9D+H&#10;+vw3WmTQ3n2gyby2EGevQ+1VfFumXc2o21x5IWFZMqjMME+pP9al+Ffh+7s7l5tQs5VilXABH38c&#10;jjsK9Huhbtp8xu9PdJeEjyRyO1cLShP3TSguRSjI523jt9T0TyYEAEPy7Yxxz6nvRoGh2crtaFDb&#10;27KVeTcSxPckntXRaVZxRqrTYhjf920EYxlezZqhrd6qX8cE1sq2wYbIo+MgetTL3TWHw2XQ4zVv&#10;BujxSTzXM3l2cYPEX339APrXJ+HvCTa1qDySB9PsYGHlqEOWHXk17WPJvImAsYEt2IyT1A9K6G30&#10;K2h0t7q6jSKFVKiNMAAdsnvW0MTK1gbi/i3PKYLOz0K7tEsfPunD/IxfCgdwc10upXs2n2r3zXKy&#10;xsD+5RvlB+vesbxlDbT2zR2xitrSEbjMxwWPp6mvLtX8QSmD7HbMxhjHyE9/WuqhTTd2ctZLmXKW&#10;PFHie6vrsq1wVhGdqKOMVf8Ah94kvtDu4zbFis7jJPIHbmuCjmVCzXUchJ5BHT8a9V0600i+0gXm&#10;lgRW8cSs+8gsGxzn8a6qjja1jknGLfLLqdV4o1qPxJp6RzRO93gq7D/VpjgY9fwryrSLNIfENzDI&#10;zIxU7HA6euK7G58R2dpbxw2lud/kGPHuTnNcHNfTJqkWoCMyFHzIOxGeamFoqyOjnfs+XsdI3he7&#10;8y3w2PtJGM9gfWrniHwLJZWsk9oS0ijDyL0/HFeg+GbkanpZ1aS1TySo8pMjCCpL6RF07ZCjSWU0&#10;nzk9QfQeoqY1S6dTmtoeG6B4h1Pw000Ak32z5BjIyAT1IqxD43mWKWGOJPLcEHBxk1D8QooIdSaG&#10;P5VDdQOB+FcoIg06RQtu3H739aKlKM9bGNShBPQ9W+HPjxtPt7qO6iXzJMCPavT8a77W/Ecdj4eN&#10;95e1n5CZznIrwTzre3mAtpPO8ojcxGAT9a6DWfE0us6Za2EcBhw207mzvPrXJLC3ldGUIcs/JnpH&#10;grxFJdSCa+uVdn4hQPzj6V2esRvf6PJIXzMgyqqOF/GvL/AHhe8ht4biaIq2dw5+Zh/ex6V29/fS&#10;aaHkXPkrEc8Hafb3NZulHnOimpRleOxyPh6eez1m6vJxEsMb+Wxc55P90d6x/H3jB9Pmmhs1LxsD&#10;l26HPQ4rK1PUr1tTeYlYouXVXPP1xWZqGj6xrtt/al/+5tiv7osu0OPb1rp9nC92Xy3mzqPBfiyb&#10;RxDbx3kRnniDMLWQZyegY9q9C0QabqkEcepXyrMWMtymfmPoua+X7hns7l44W24OCw6mut+G3iGS&#10;18QxrdEvHOPKJLZ2nsfrRKhrdHNLnpao9+uNK064tnXTrqOJJQSwkcDYB2Hqa4vTdReTxyum2UmY&#10;rNCB82Nx/wAa1bq4SGB5Zt0UscbSKBgBUxXmmkTSaf4pjuVzNLNJlucALnmhULo6Pa89Ns9w1HQ7&#10;u68NXXmODI/BYtnk9q4/UYbXTNCt9Li0WbzocmbzrjzPNk9VAAx9Dmuk0a41nUNUgW2lC27tgRuo&#10;xt9z3rd1/SbM3scHmQLcqSwiibLMv+16D2FRGPs1ZlKopRSkeV6M3iT+1oooUuIIyDnc2WA78jpm&#10;o/GJvLe2FpayNEXfzZygw2M926/hXqi20nmPItukRKmNXJ2gn2/xrifHFrd6RbG5u5reYFSzlVDb&#10;RURtKWxKjHXlRVtdWhtdLiieB/OZAyx+YGPtk1WXxHdX148F1PNcXmMId6rEg7DYABmuQvNQZoPN&#10;066NpHKSRiQeY57k46fSsua6sNNuYGsbmWaZDuaVsjnuOap09zBw00PbNIm+zHZeIswkQfd/hP1r&#10;opptI1mSGxkkiiht1wHH3IwRk/U5rxk61cyWj6g/yoy/KgOZGPqq+lR6Zf8AiTV7gxW8jPCjBXWF&#10;sk55xx39axVOUdRQ573R7CNI0TS7b+0bWBruQqwEjvuJPqB2+lItxcxwi7hszNLjmNhhfofTFcjH&#10;q91b6WLacOsQXy0ZX+aQ98dvrWn4Z1/7Pp/2KYSlZ2Idz8z8dMegqW5dSpOWjmjYmv57m4gtbhHv&#10;tTum3uqcRoo6AntgVl+L9du49MS3khiEZOyJQ+SyjvjsKlGrT2NpIlrDDFdXTbVeZeQBxkGs+Gxu&#10;tTvpLa/Plkp+7VFJYAdWYelax1KSTexy1tr1zbN8rEJIeNwyQB9Ke/jSHzFVzJKqDIJ6Bvp3rb0H&#10;wf8A2tNKrNJGiMQm5CrMAcbvYGuj03wL4dtLkz6lIMRkBI1Unn1/+vVOnC+pp9Xje7ZD4Us7zWY7&#10;e+ubeWC3PO7Hbrz/AIV14069uNRW2s1T7NEoVnhXAOfWqY8P3smnOx1R7WBz8sMbcIvYn3rZ02zu&#10;LDTIhZ6l5R+7vByz+pOajljHYjl5OpdSG40pGtfPiW3EgxEBuYsepqHxJeRgKsl5GjEAoM5x7HHf&#10;2pjaIskLtqGo/ZoYxvZ5Gw34eprEh+x3d6WtzcXiB+HbGcDuapzVtSXZa3Os0K5a3sl83Efylnmk&#10;bA+lKdW06GF55LzzGdvvdePaud8VyTPcR5mZ7VUAYr0fA6VxuoyzsuCqRoX4UEkKvr+FLpoTyO17&#10;nol34o1KOBHTTmSCYny9p5f2PoPeqyzX15bRzXoHmFuEH3Yxnt/jUUfiS1e4toU8q9tIEVXZTyPa&#10;oNU1tbq6eG3jZWU5+UYRR2A9aiUlsSpR6LU0tTs9SuZoTE6iAZKx7sDHbJrLnuLyO7VdSw0OdqCM&#10;+nQCr8c9xsUXlwhG0HGcbR6e1R6veaRNJFBFtk8kbmwepNRzJlqcXo0bOn3kWl2CyRWCh3Qspxux&#10;9feuaOtTXGof6VI0kBySQcbCf4TWzZW1ymlIl0ysx/1UKZOM+/euE8UT3Ok6issIfzCx+Xbwvue1&#10;W1fRGsad4u539tO0LrPC8LWGwjO3a270wefxrM1W7muIXmyzW5bbG2Og7k+1eXa34quI7yPyVf7T&#10;jGDISCfX2+laaeI72bRntJbiIxHJlKSAfzqWpoyV4PVGh/pF1qwtLC+e2XcNrxnaBjnOfT3rP8WT&#10;XNk3l3d55sb/AHstuYn61xaeJJrbVmlit47jA2JEXI68dRXRWOi6rqujPczW80eASDjj8KqNJvc3&#10;5JSe2gureILa1trZLeWSWYhdyJyx9OegrS/4SHQ/7EtbCa1le7ll/eyrKCACeBtxkGvPob6bRdeS&#10;SOPzZ7diGBTehBHcVfaDUNRvhHFZsrzyAnamME+9N0FESpSierIuoW9+tlazIYwgLNnPGK4Txdb6&#10;vc/voSGjEhOSehHbFdqLmfQLWMyQlsJiQnscdPeuR164ubq2AsbcQee2XLtyB3J+tZxepMU30K1t&#10;4lmBEflRqSoj2BRuJ9cCsbxrYanbRx6nqMkrNIv7uJuvtn8K6KPw42naHJqUnltNcISj91x3U1y1&#10;xqEl/fafb3Vz5xhypQtuLZ6MfetovsSoqL01RxunPqWo3xxcSKA3G9sKK7TTri4t2jlW7MMsf35n&#10;lwCPf1qS68JzW+oB/JeKzjHmSNjls84FTaRo8PiIyTYW2t4iViR2+8f606iUinTR1uj+J7WNIjqD&#10;TvuO1SRheejGu38P3sP9pCTzA9tt81vL5Dei+1efy6RJdQ2+ns0alRtZ+hIrq7Q6hb2thocbCSzi&#10;6ARqpbPXcw5NcysW0krJljxC0VytxfpujlZdsULHIJ7YFTaZo95NYJcW0a20vl75py/zkdNo9qx7&#10;/S7q+1YW1ncrbBGUySOfmA7VbL3Ueo3Om3NxMZhCBA+flK+3pWiWlxO8dizfeFNGuLaJrgkgHJBb&#10;kelZd5pNhbrcNZyMYYF24ReGbGadZC6vr0Wd3dFHgjKn+6SBWVqurNpckVupaWMylmTopyOtS5N6&#10;Dcp21LcejW8OlbbiVxczMMQdSMjqf615t4q8KQ+GPFsM+psj2k7BpAG3YDHg8enpXo39rXN5Nb+V&#10;brFFCWZt3Vs9STWB8QI11TSJ2mQjyhuj459/8npTozalYqFRvRLcxvFup+F9QjSHSgZFtMIrY4cn&#10;qfYV1vgnQo5NDi89Nlwg8xJCvzrgfLx2FeQ3FnqtpYW99JbxwWijyo1RP9Zjqzep969l+GGveHY/&#10;A0N9e6orahwHtJskynoAuOwFbVKdlciXNTtzE2jaDrW68jvrdoLKYh5i3ys8n8Jwe/0qLS5LFLk2&#10;OoGeQxOU2QkqCO3Pr61cvvGV3cX3nXEiJa7V8mFeflHTBPWtASW+YtW+xGQXBUiPZgqR14rklLXY&#10;15+dNNWOE8SXWo6ddkW6/ZoBnaiDop/qak0m6vLmwlEl+oi2L5xkl+4Oy59faup8RQ2OtG5aS38u&#10;4PCFjgJmvL9b8MappupQQlpHhA8w7c7T9a0UVNbkOmqivHc9V0prWfw9BcPdl1iJLsH5JHQVF4e1&#10;G1t9TF5DZSTOBuEpbATPesPwuIbCwlE4aeKZSEiXsccf/rrFufM0+a3e4eYs0mBGvATJ4z6mueKa&#10;bQlB8rPRJtWjtzALuR2M8+XCjOB2rvdLt9O1DTku5JSq27h0iduXz/npXmxieaS3tmjjMoZcYOWG&#10;eSD9K1rC1u/7WX/SpGWMghQNuT6AVpG9iYJrW4vifT/J1keYzBLgF/KV+OvVh6e1bHhdobXUnjW6&#10;e0sVgZ3aM/vZpMcIoPQVU8UQWysmoNdCSQLsXDg4P9Kq2Zs2IRJgbxYyBIz4WMnjcfXHoKOfU0qN&#10;PW5W16ObMd003lySHcx3ZKjPT6mt2NYjD5xKwr9n8zyI2+ZccZY9sntWdPoUEryxvczP5C4S4PIl&#10;HsOxPvUDQyWbIFxODEVYgnhT0z60upEo6XTLUOoTeW1xHbyiU4VhtONvYE+hqW1kmumgt5nS3hhL&#10;SOzDDMQOBWfa67d2l6221WRZNkUIcdDjlz9B0zT5Lh5NcufIt/tVvavtwv8AG+OfwyaGn0Eot7I0&#10;oNTkthGI7TMPLl3OWP1FUrb7NrclxcTM0UtwTsReNoB5b8qpXF9dJdxwyxZibBJPGD3FQw3SC4LC&#10;eMSiQtHGpyAOw9/pUNtMm7jvuWdetIbG2jZY/wDRkk/dySDG4ismy1OaCG6eCYtDI3lsy8s7dcfS&#10;un1Sc3FhbW98VlCgsu4jADda52/Wys50sLePMZG4GMbgOOTmlJJl3TWpq2GsTGzj0uZIbdDIHnuR&#10;zI/HCj2FXNLuGmldD81rs3BGPLk9K4/XrcYhulbzyq5AV8LWnpT37pB5MzWskYG98DI47Ule+pHK&#10;+h1Frp8j2k7ebtiDM/l5xz7dyarJPKLueC4SaGOJFIMfR2PQE+grX0u9sbezibz5E8zckzPj7x7+&#10;tVbrVrO5042VnceW0bltxXDNzjn0B7VtdD547MvQXlrp+jRWkbRG4kKmQFeQM9AfWuW+L3h61urG&#10;HUNCikbVAvmD5iwAHt6j9avz21vBrlxMuGaXa0MW7iPAx83uTUmh3V3fpKJbhU+Xao6YXOCc+mKq&#10;MrMqEnGXkefeBtU1jT7aT/hJruWGPy98cUmUBlz129Ce4NdVpHiuztdQEiyxySav+6eKdDgKP4kP&#10;QEmut1LT7XUorKF0e+ERY+ZsB6dCM/1rg/HfgC61Xximr2slqkQRYpBGPkgIHUJ0LYPWh0oSd9i5&#10;QhN+5odP4d8Qt9uuLSS/jKeZsWAsTIQO+T2rotRinv7CEWaxx7GJ3A8MD1z615r4b8HtonihZtUu&#10;rvV4nUBN5CgjHVs8/lXb+Kda/su5itLc28cLMAJIWykWBnA9TWMrQejJUZQd73ON1+TWtPvrizlj&#10;azBcTBE584Z7d8/WucOqX02oTTXfkGyRvnRTtkRj1znk+9elw3U09wHnuXuJTkSSvEATnoM1T17w&#10;rY30cJvIYQ4JZXgXb83bJ71UayW6LbhU+JWZwyXq3GrxpYXLoZp1by3OIxGByxzx2xXoE+nXAvzc&#10;rdKjSou5TFnYB0C44/GuZ1XwnbX3kR2GnzW8iSIpmkbMT+rN3wPSr1j4J8SW0kwfVJLnzFBVmcgD&#10;HQKKKklJaMFRlb3WXb+8uH12OT+0ZYpUw8cUZAwB3waZqOtXn9l/vLRri6LcjdwOep7ZrK1rSL6b&#10;w/c3Gx49VtFxsTO51z0J7Z9qw9C/4SBYCmt6fOovmASONsBF6DJ7Vyeze5MqMzuNZ1K4t9MjvJpp&#10;bify12gnKqp/hGOlaGkOqwvLavHJCDvO05O8jnJ/lVbVtA3eH4rPS9SELmEq0ZIbyx3P1qt8PLPT&#10;7XTNRstXvJ7ZItxhlkGEO3vn19Klw13EtYu7Kmp2ky3811ZKpuJQAwVsDbjj61r29ulhZpczI7Sy&#10;EIdhG6V8fyFYOm3lvL4hZrS8S5EZyY2+6ox+fvUfiDUJLdmmil3zA5+Y8BepA9M1WolNJWWp1F3f&#10;yPYOq6e8MqcNIX+aQk9vQAVSsVhun/fwXESHG9s/e+lc2/jcXn2SPT4bmQSNggAMC3v7V0Wn6i9x&#10;Zt9svFDRDYkP8XvgClqaQmt7amw2n6RbXkH9nuWkuMNMzcIh7A56msPxL9viil8oxylJg0SAZyKv&#10;yWUm0FF2uyggsT07Vz1pq0k2qSWV9uWRTwCMAgelWtSaku5saZrPlJG8Esse5CjRomXYdxnsKvWm&#10;vaTdi4sfs8LTAbRE6/rWNoF9p1lqN59qdEzGWiYjJPP3R6VVFnpM2qmSPUGFyQ0hCngA9AD60oqz&#10;EqsFrexqz6b4cuNQkSbQ7ReNnAyc+h96u3uj6Dd6MdN1KxgjWzQeTGcZZc5OTXmdx4jvNJ1x1mb7&#10;RDu+ZiwHTpj/ABrS1nXpLgyNBPvlKqVIOS2e49a0dSomWsZUSWp0S+D9B0zUpZ4LCFzIjyIwfAjB&#10;HC4/rViwH2S1nhh2RpcRKY5ECqUwOOPrWfBNHqHkwQ6gy3EMXmXAwOSegwe/tU+mSLdRyjVmjjnT&#10;HliMcbc/xe3GabrTe7FLETnuy5pdvp948FvqUBM7I5Bc5SUgc59KuavbaXbWsUy6X5UrEIqxP8y5&#10;9uwrndX1maz1S2urC3SW2gYxqSPkfPBJPt1rpZNW0eW5W61d0MLQiHzVBABxwwx15qL20Gpu3xFe&#10;B9KhsUt47JJAz7Wbf0PcmrKW2mDUIruwk8tEQgoV45Hb2rCjlsNNsfMmdGSQFlMg6/h70slwBYWk&#10;1kyiJm8qRwPmRSeanRojnkpWizpNM/s0Rzae906LKgjTJ7fX61HbrJb6rJHGwayiXaGbglhxx6jF&#10;VriDSpLxbWO7hW2DK+9e+0ZyD161f1iRJ/KxlTPECseD36mnZWsbKclqnqZOpaQlw3mRqwjkvBck&#10;oOrgAEfTFZj3k5vYmjjZLZ4pC8TjG1wcDDehFXtLuJLfSWiXzykM2MN/Dzyc+9TDXNJ1S7FpJDh4&#10;GCtj5Q/tWcqN0NYl7SQ+W/ebT0kjdwjLlF6kY4NbOqzn+xtPuFOGWTYSpzkjkc1SmsY7eCTyPIWK&#10;PAUOfnAJzgVaFrcyaEJHXYCPMiUDuDzWMsPK2h0U6kJrQkluSNPMj8CRgGyM5zTtI1K70u8Se3mx&#10;CvyyRgcc9KjKmTTju+Y7lY/Q/wD16porJqT/ACs8DsjHI7jisaNOadzaaTVjqtTsYvFEZuLNYoL2&#10;MpM8O7O4g9f0rzrUtJWHSb2wm+Z2lEjk56M3IP411yy3Wk69HdQIzR7QAAcZ56ZrY1vSLfX9Oe4t&#10;kEV3uWS4gzyVDZr0PZSqR13MIzUHZ7HmCRXlv4gtpIYcW726o8hPCnB61pqt4+uQwrIGjS3JwDgk&#10;47HufatR7J5NfhgktyLeMctjoT/Sn32ltBNA1upxbu5bDY3Z6HNdlKi7I5a6jKRy/g2a/sbi7stS&#10;Vms4bgxyc9JDz8vr2NdnHaR6rbXkN5FmQsvlzKSBKmMjjsQaNL0/T7YPctEGMswdt3TfisDUPEUt&#10;rqk1rHCUh8xpEZc8+qit3SW5k6ij7sUbD2MMNhe2+qyIzhVeORePwPrWU3h/TZoBqsfkxtEzNuK5&#10;Lrjmsa+8SLfzvNFDLMvy5GPlBHX9KboviCW8jeKG3kdJGKopXCjPc1UYNCjVqvVHYQ6jFqEcEOmv&#10;Ih+XjpwBknFaMGgWS30N9KP3z7iPU5rDtbWaxtxc29vskslK7j1Zm9qLnxhBDHZx+YJb8N9xDz+I&#10;pcq3IlWlD1Ld9NaRw+TexCWNpDhSOmO1Sz6ldR2bS2m1bVflWNh/CepqCfUYbm6eQ+V5i/KVP8BP&#10;BNZ+sahHAJLiGQN5jbFUfdBAxmovHoT7W+7Kt5qVqLhZpvMS3giICjnLZ4/Cukh1KJrO0mtpd7sh&#10;XB7c9/QVxy3mnqhtzD54G0yfxAH3NXpcW8wv7XMQKD9ww+R1z8xz24oSKXwnS3WvKskwWQF5B5Mu&#10;0fKCMYGauBG8iN1lwxYrJGeCCen4V5pJqyrfTXccMsVqrhjv6Iexz710aa9b6hdW15bvP8gAlUcm&#10;QAUrvZkxk0tDuFurO30y5iuJVUKSGYDIz659Kz77VtDUrbXMySo8If5TuwexHvWVpMv22O62b5IQ&#10;C5R+oXqaP7Isb+RZAwiC/Njjknpj2xQ4xaNFOd9XY1fIS7tTN+83R4ZCV52mq8Mk8Uhj8vLbN2HX&#10;gg8VZt5WSO3xcIYyREcHqfetO7khZlUEF4VJYMOgHY1k8NGWpusRpqcXHp9rBbTWv2ZYHjzNEAgA&#10;Uk9ePXmvNPG/w/8A7U8UeI2lgP2fU7a3vbWVVyY5Yk2tx6GvbpGiF0k5VZEYYk445HP5Vl/abGW7&#10;W2DFp0DRBhxlDwR7g01TdN3uV9ZhfU+dvhF4Xksk07Ur/wA2GWw1IrImPvJIOG/MVheKfh3q+peO&#10;dQ0XTYDKZLt7ncvZW5Umvo/ULTTlghjZ/KeJ1GNvZWyM1p3VjbXd3BKkEMST4PnDh1x9O1aKpJS5&#10;jSVWjUt5Hgvw00PWbTwjfQfYp7W60y+IuCXI8xT2x+teh3rwjw7aa3K83mJIFJA+YE8DPr1rqYLG&#10;DTv7SlmVit3IEcqc47Bv/r1nadb3kWl3mkXUKNDEWlEhUktnp19K56qbfMOTUndIwdTsLG407dca&#10;fbmTYHleFfLkJzjzFx1weo+tU7TQrzT9CktJtQsLgmQm2WZAynJzhiedwHQ1N4lt7qTSoraOaRwk&#10;jMgthmUkjqB3HtSeF77+0NMa2v5vtENvjcfI2urjsw/SldqN2czjzSZg+KYbH7JpWpW8iK4ufLDw&#10;kqhIOHVl6A+/Sut8NCa+0VLGeWKFYZyyOr5VlPI/rWe2k6LDHJfWWlzyWKyiR4uSYmPDMFPVTVi2&#10;tbGzjjubO6uQ1xIYGR8FUK/MuFHSoqzTjoaUYqPzMPU9PmEl6wF202nljvB3RzxE9Oe4FXbHUrbU&#10;tFSaKKJbYXCiVYpCGXsR9MV0kF0ipA4CXcF4WV43UhQT1P1FcTqLafp/iHVPDUFpHPBNbLIHgyrK&#10;wH3aFLmjpuKUOljsF1GVbdTFPm18sxSRyZKykdCPbHf2qBvEmo6bDDeaW7izlmEd1ZSbZC4HBK55&#10;B9xXLaCLa40yWztRLEkpDw2twxb94Ou1z/CfQ1mRXl3YW11HcWawqQXSM5b94D93J5APtRy3Zye9&#10;CV2ekXWuSXPiy30+wh/0RkysgkLCYdQMnoR3zzWB468LxXGrWGuRanb7MFJ7a4TcRk/eHqBVfwzd&#10;6fq1omrWVzbQ3zg+dY3DtlePvj1rQkudP8URXGnw6ibW8tAPmI6k91rSL5WrDc1Bq25tWN9HbaXA&#10;dSnhMlq4D/KSrx4wG54/Cnx6pZ3Vh5yrHeWVy7JJAyAoOeo9KzPDF6JLKLS74pJNGjwhJIGIkGeM&#10;nFaVtp7aZbSQRbPs2fNDA5/3gAfaplK7uat813cxvEXw38D6xqbzW9rBaJcxFI5kOCjgcMVHvwa8&#10;00LwPqllctoniKC4hVXM2n3NqRJGWB6OvcEc16p4muLqHQXudKkS5mYb4THgOp9fQ+4rL0LxSLuz&#10;itdTuguoKm5HkCqpfoQCOlWqs7ahCtd2epR1A2FnBYXVxcRsqkKYg5C8A9B1DeoqnrVnb6Hodv4m&#10;0iEpIAq3kXl5R1LZ356Aiux8T2NrJo0M2oXSqzEOGWEPGD2z/jWT4XlglivLS6aK9s1Dl7aJGCSB&#10;hg7R1B9qlSaREmtdSidX0rW/ByXF3becsU26HYBgE+h7GtK5nsbyxZL6wjktliVcuq7Q3rxXM6VH&#10;oZ0++s7Ez20TZyZQQCV+6R6EdDUukLol5bGCN3ln3CXLTcsR1GehqnJdDOLjJ6M1NVhtF0jdb2SR&#10;2r7rOcwplXIGQSPUfrWTDcP9ka1W0mFlCuPOgTBjcds+hHanT6vKq6vDCfs4hnbzEjO0SDGcnPGa&#10;0NB1q1HhdRA11+7+fDKGJXPUeo61LbtqN7tsxPD179nka+ttejkiWfIjuoys8LnsT0K+/wCdegrr&#10;8V1aXdw1rA1w+1ZYlYeWxPBwR+deYeMdNs5tWtNTt/PjsZpC9y4bP8PU4qHwdeTXHhS+meNrm1hu&#10;gsiqDuEec7gBzxVSheNzSnzSWh6jqKQ3Xhw20bB7mED9046pntnuK0LO+DeGrebcrSrGU98rxXM2&#10;dxbx2SJaTFpPKJj8wZBHUrnrWxoKQ3ulTQPuSV13x/7Dev515dVWdmdtJt3LM6/214Wnt7oAl03K&#10;p4O5e2fWs3UNHa+0hoxHEzFdgB6Eds1pz3M1v4aku/s6K6rkgDAJHU496q6FOslraH/llddMnuD0&#10;PpSg7JFyXvNHi3jrw7qGn67BrlhapFIkDiUr91mUjr65FdH8G7N9J8QPDNDMmkazAbi0LDIimXnZ&#10;n1Bz9RXo3i+xtLq1O+E7nkOV6hiMqf0rl/DmqaTplk+nW6vB5TiWNWJIBHpnpXqRq88OUzjVjSu2&#10;jhreS1ukt76aOS+lUhRH2XHQ81uTONZ1HZcTWulw7AA0xIzx2x1rN8M6+jziErC0bLt4UAKfQYqL&#10;x9qH2cmQhISuNg7gjvXDCLdS1iKLTi+XdHIfEDwvcG5d4Ge4gXpLghWHtWX4Ptby2iW5tZBFJE5D&#10;EHkDNdDp3jA31j9la+MroMTicYiJPdD1rdtvDrtp26zjMrzclIhnH19q9j2vJHlaItHEqzVmdZoO&#10;tLNYpeRsocxlXC+o9afoOrX13qUjSl5nYnbzwFFclBoevaRDmI5ikPQclT7V3HgrT9Y8me8uLMqr&#10;KFVm6gjrTjGDRxzwsqfusy/ijDqlxDDY2UTF1USOsa7sD3qHwNo+nWGuQapPJHbARkSB0zuJr0PQ&#10;IZRKkkqebLMCshIztGf8KNX8O2CTyzfbBtY7zGgwVHoKqdVJcqOjnjKPJexm3Wm6DqU63Myo6qx2&#10;xheKl1vwjY6npcHk2oEKHAVx2plrNptrbMEhfzBy7O2cgfpWmNZmmtSIsGAjKnHFclSpZ6F0cTKE&#10;rNmJp/hqx0jVVOnW8YWT5WXOQOPXvW0mn6HpOpSzGwhkmZMMWXJB74rBn8RQ2cMkXzmck5ULnJps&#10;mqCazSZNqugDSBjlm9qznVmTOt7z6XOuRbeS6SJowrovBPOF7VUn0eG5uWmUiWXPy84xXD6le6s+&#10;owrGzwB/mILdF9z/AErt9KkihjRZbhSXXfJtOcCpVVp3Feadr7lnTLCGO2aZdpkBOd3zDFc/4i0E&#10;fbYbjkb23Aiug09/PaZ4VdIdw2D1/CuT+JPiPU7VvsVnbgAH/WYyRn0rTm5tTajOpFtJXNeTTZ7H&#10;RjdW6KzFSXjcZx7n0rzTxB4k8RXEMqRyyrYxZG7Py59K6uPX/smlwafdO7ySL88ZfDFfUmue17UL&#10;S602Wyt4TGqlmCqMjketdWFnFfEjOMufRrU8f1XxBcyebHIrvJnCcnB+v+FdBpenWE+jW1z5bOdv&#10;71mGPm71zerI1jemX7pJ+71yK1/D+r6jf20tozRrGCMArk4rqxLfLeGxz1oSjKyLnjewtYdJhW1j&#10;QNKAyoq8kVx+k6pe6UzW3nPHbyFfOTrwDmuz1B9SleSK3mjj3gIZpOoHt6VyGspp1iDDFM1xcJxI&#10;5+6T7Cpw8+ZWZdSMXFJmrr+sRzzF7cFEI+QjjbVC81Jv7HSEKNw++2Mb+ao6B52r3gsVUecSdmTw&#10;aTXre5jvvsW4uU6BR1rpSS0FFXXoeo/C3xXjR/7Ht4ZDCkgGCckkjn8K9b05i+jtbypCpYYQBckL&#10;Xhnwp8uxtJPOgT7Qrk7jySa9d8NXFwNMu3aDfcyHI3HhFrlqKzZhB8rsjg/Gng2S5uG+zRl5DlmI&#10;/h9zXBfYPs8M1mkaeYpPmynsPSvoW4mtYtI2Wyq13cbvMG/L46dewrwrxzbmO7dUk4b7wQ9fbitc&#10;PV5vdZ2uftInPC1gWP7RJIzQ7jwnU474rXTS2GkDVCqxx7sxqrc8f1rHkhnZBuJCgdP/AK1aUlw1&#10;xp6I0ijH/LNRgD3rpcWc7u2eheHfFc19ozR3M0txdxRhRIigBQBwD71Hc+INTa0SGdpJ4yMRZH5f&#10;Wszwnby/8I3dwwxPGZEDM7cb8dcVd8IzwQW8Tax5lysUxTbuxlT0/DNZOmlqKKVNXexyesNILa88&#10;7dJcMwaRgPlA9M1hv4ou30xbCeZ5PKGFJbP047CvR/ivFZyXCWFhHCsuwPPtb5YwegrzLxN4WvNJ&#10;CteIY3cBgmMHB6GiHK1qbyhGSTizn5WaUnOevWr/AIejka/SOM4YsMMTjGKgsrdvNKmMvxwPQ+td&#10;L4RsrF7+4fUmMccUBdBnG9uwrSxjPVanaXc02o+HSwm8ySRhC7k8cdVFWfDmkQtPPd3ymRlCpFDG&#10;fvH61yNtetZR+dAjylpSI7c8Kvv712mg2kenzQfbtQJu7+MSMV5VAf4QB3rNy5SLuK5T0LwCl3d3&#10;sl1NNF+4XaI0+6nYAV0N0lwHMtrbiSV2xGQnzMPXPpUfgvT209YpNQt0t7QxNshY4ZvRmrc1O8tv&#10;KWWEOyqPkRRhm9h6CuOvVvoVTtdnPXMF1fMftbTSOgxtij449T2FZfjbwp/aGgFmbaCm7k54+nau&#10;zfULi4sjFHB5CDnYO596ja2vLiEx3U2UZRkAfdHpWUaqi7nTTdmmkfLVr4R1Ke9ubexjkO2TGR61&#10;UuPDd/aakTMNy2vzzFvuqB619OiGy0Iv5EInWTPzkfdJqxb+BdLvdMN1qCAKzFnQdCff1rqji03q&#10;jVypNvQ+cdf8M6x/ZFtfvKY45U8yMQjGxW9x/KrOkG78OSxZiMcMUbLLNCu0vkcN7n3r6Hv/AAzY&#10;3dguntm2sowOCMnaOgrC8e+HbLUtNWKGJYreFPvBcbsDr9ar28JaEctOdkeTW15Fd6QsdnFK0O9g&#10;rNnKHrzXU6fayQaLBcLCFkVuHLE+YB1Gf61v+DtCsYfDv2eS4hISNpJ1KbWznp79q2fCws101odY&#10;gmWAnNrkE7V9a56iSehDlHZ9Dm9BdtQ1drjy2vZM7Vt2X5I/9o56+wrvYdP03w7dNqLRs2oumHww&#10;IUY+77cVzV7eSJYzyaPaiysoCxE8oAeX6D1rA0WfXotDu9WlmiaCST5Wnbe59/albS6ZjNO9obHr&#10;ttq2nW+jQSQW8TyztuDYxhe4rN8S+IdIVY4Jo4ZFAH3F5HuTXnp1/UruBrePy5ZEUFGXlsfSqd3r&#10;k1h4duWl2mWY+Xg4JB9PrUJyvqRFT6noMXi7S5IXSzZHkC8/Lkn0x7VyOpeMZdDiluJvnkcnCtyF&#10;B7ivJ7fxNqttKYbezjy7bVmOVP4nvUviO31y5kgt7oNNPKASoHK/hWnsnfUSoTbakd5D8QrfVp44&#10;7qZdsYBdum3np9feuoXxPHZ2hi02SN/M+dY0OQB3J714XceH9Y03FyYWRccAjOfz71LAmpQWESab&#10;DcpeSnMkoyTz2FXOgraMf1Wonpse1aFqMFxqMj3upQiS3jMmwn5DnsAeprjvEuq/8TUDzyEmYuqF&#10;wu4D69q5/S9Lntbaa81dXa46RqSSf973+lY0OkXmr+I1S5d1ikDeVuPJwOg9KIUbdS+SWqZ2V94o&#10;fTf3scccW5QVVhxkdxitXw3rOo3dgb66uiIsCb5VADL2yO3NeP8AiG78jU4rEK7pGQrec2c8/oK6&#10;DQNWbUpJtNst0RMJAIPHy88fhUToaXM3T5D0BPEseqO8kMhYK4Uq3GMdzWp4bu4p9SNxI22JOEPU&#10;9PT1rk/DGnx2tpNb26q8jIZJpZTyq/T61sadamz8lLdSxYjdng//AFqwcLam3s3ys9G1DxA88ltG&#10;sDWm0ctu5Zfb0Nc14ytdUvpA1mieWy/ukPJz6k96vTLkxyhQxA5OOOP6VIuoLcM3yg+WMbu34URq&#10;OLHH3Fexxut6LFY+FDNdbFuChYljkk9x7GvJNMvftOrTLLIyiNN0S9nIPCmvdvFUVxqeg3dtbQEu&#10;RkZXkYrw3R7V9N17zL+2JVWwD0Ga7aUlOLNLOcOY9h8BabY27xzX1jFc+cVlglxgRn+Jce1eiX8+&#10;Y1eNo4bZOFUfcfjpivJNKvrq7hikgAtI42L+UxwD6j6mu6HlanpixTXElvHFHlgeAxPaueV+YzU5&#10;XV9jnNMu9Jh1e9mvfsxhuCVUY+ZXz29qt3OrWrWcDQRxRmKRi8m7lvTmvPvHlrHY3avI7oAwyF5K&#10;Kep960LC/wBJks/s1pefaooE3GQxlcD3zTdNvUKnMpXb0O+XVbU6Ba6hqTZaQsiRDlh7/wD1657U&#10;dU0u6s5LK0JWU/NIh5ZR259K5XW/EVpcaTYSm4kTT42MTMoy2M4Ymuk0HRdGjtr25sb2G5DIphZX&#10;4Knnd/8AWrKMLbifKrXZhL/bE7ppr35W2yVRGfCqD6VsSadZaFBHqLiHzYhhNyggnHUA9q5/VUuL&#10;dmEkp8lmzgcnj0qOTUodUikS7Z/3cYFuXyd7Z7+mK0ab2HKLWi2Os1PXJNQ0rbBKJWOANy4xntjt&#10;U+m6Va+G9MbUb5PNdhiKNJPuE9TivPvD1vryzXM2zdEj5LuQBXceEND1DxMk0dxd4jUYw54H0pW5&#10;FuKMJL3W9CVNcscmX7mVLSFjznsPrWnpuuPcWkd1GTxwmW5NZ4+H8rTm2895AoxgLwMVozadZaRp&#10;53qA9uo28ZGaymo20Nfq6WtzR1GS98xGlVoTw0jkZGD0B96h0NpEuFnvbpyykrCGOT+NcN4x8bXU&#10;cVpBaAmaVl3eacIeeC3oBUfhvVYdT8RTLueVo5MvdxsRCx77fbP500pWOdye1j0XUbqNrm4uNwFx&#10;CVBRRgEev1NWNU0C11qO3W3voTdAZlK4wvH3R/U1haiItP1OVZJhJ5sYLoWzgg9cjvU+n3OXWcBI&#10;d6kGFTjaew9/WhJpmnvRs4nOahLqOjz/ANlw75mdid56IvYk/wBK6Gx1S0ksl04wQXDOmW2n5j9T&#10;/StXSodP/s54ZI1uJ53K+dKcunqR6VaMOk23lx29vFH8oViMZb1Oab5bl80PmcD49mtk8PPaR2s4&#10;AGRGifKh7AntmqvhbQYdS8KLcKxjYKevysnGWA/lXoJtI79JY9SWJCx/dRhc8ds1zOvyWtpcW1pa&#10;28lv1yobI546f0q/ae7ZFKStpuY40iVdJhutRwgZsIN33UHTP+Neo6RcSXGhqzkPekecWX7pOACF&#10;9iAK8ju7e9uYpoLNpHY4G7zMYB9vzq5p2vDTZ4bZ7y4/0RAscJG4HnkAj7xxySaynFyiRPndmj0e&#10;1s7W4nuNSkkeRYh+8UYAL9lArHudRW61A2RhIaYEFCDuIJ6/SsvU3uonh1eBpWiZhiEcBge//wBe&#10;oJ/GWnx/6PZNfreTfNNuh3bWHReOg96mCk0VOm1qzVSSG61mWVLNYYbV/LjTPDbfX9ad4rtdPN1H&#10;qUdrPIiKCAgxtPfNZ+lMbC0knupGWSZtyoykgnvg12ehXlvfaPPGBG5KbVLD7rZ5/wAms9VK7Kg3&#10;F67HMeE7nUrW+fUJ4U89l/0W38okMSern+lWda1LU7q/gR2ht7yWUZigfdgeuP4R7V0E8cqyQss6&#10;h4gBFgjCj1PvXNf8I09vcS3VoJrqeZmMsoYKF9WZjXRGcWZShFsvsn9oW13bLEw+yHd/d8w45wPS&#10;skfY7nYlvviKqCzse/ov+NE0mtaXKv2q63wSDzPKznKLxj16dq57Wpr+HX47oRN9iBzGicqdw4Yn&#10;6VDg+c2jTk42R12ja3K1+YWLJZR4jkbP3yO5rZg1zy7m+muYI7pmJhto4htBGOv0Fc5biwvWht4m&#10;QtJhm2Hp26/WupEAWxghEMbTxMVJXnK1k1Z3MnCLKEF5ZvbPHdSkSKhZthxyegFdDo2ojTxHHbxx&#10;xWSgOI5UDMxx1Lda8j16+aDX547cARiTny+x9/YV2XhPUIbmxM4mMs9rImFbnzDnp9KHdNGdpR0e&#10;xa8TNNcB40ZoTIrEbV+dsnnntWFo+mS3OuJGV8lLVQW57+legT+TbSC8l2vLLn5l5OSeR7DtTdBs&#10;bWNblJolhkmJ3ys20Ivp7k1vZGkXG2pHfxw3LeXLbp9mSEMhA5ZR1ase7uokzLbWyBNpUcev8+K0&#10;dQWWzuGsrSWORZIyhYLlAh9DVtrDT1svN273ijHmKW454zjtWLeuonZbsxrCPTp7aNJWigZBufHJ&#10;UHoPYmpNdhj0+AtaI0jNjzpN+BGgHAA9T61JGNPtrkR26rFypkYc8dznvUl3dWl5bTm0jMkbtlQR&#10;98DgUKzBNJ26GHpcszyR+W+8XEg2M4OEB71rBY4tXnigja7SEFp3VMKNvq3c5rqRHo0gght7Fodh&#10;Ck7epxyfoKq3tpaDEdqWMYmJlxwpXtiraSKtDoZ62tvdT3UJiR3nEZLJnbEeoGfaqY1JbPUmhQKI&#10;2iIaQcbVHU1oaylvDo0UyW7LHMSCS2NxxyR64rOt411KH+zIrct5iqpIHQD+XFDVyeW+xraXrxvt&#10;Atba0E6IJG3ykY81u2PUCpLRr60keVFUidzHiRckJ/G3t2qlbwtpmrJDbtIsSRbd7HcGI6Y9OauS&#10;3MNhiGK6klvLsDzdw+ZQeqj6+tD03IlFRBbu3kdjeLFdiJS2FOCB2HsKes1mtrHHFbedvkDFHAJg&#10;B6dayfE+jySWkq2c8tmJPL81Qekeevuaqavu0HWdHmjzPaopScFsmZh93f6YFc8lqZ+9HZnV61bT&#10;S3SvpVwzlFG6OT5VRu/TqaoiaOGdVubjzJyAoD8Ip9qwdZvL+4uX1CKzTghYzDkYUdQM9RnvWWkL&#10;Lrn9sTTTszgLGkhwqMOTx61MhuU5K7R3kt6k109jGiKIAvmHHLE9B705NQktWhmkRZIUJUr5hLfl&#10;2xXH4iR5Nfjs5/OlG4SyP07HityCWO3htdUVxb+dES0UxxtPr+NCVynNxW5rxalDJcI6RyuHJO/Y&#10;cAD+8fSmS2lvLYrZ7xGRKZFlHUKTk1wx+JGh2erx6bdyPcNcMwcxnBg7AEdCDWpe6vp1nYE3LTif&#10;5RFhcrk87ifTFFnEcKkpIlS2tbm8mN5ei3QFzG2SoYA4HT1pt1oN1Jp13YX0jTLcorWzBznBPIPq&#10;axvEd1bvZ20slyXEhIfygW2Ljg1r+H1ufskclrdGVsBo5JyXJwOMDsBT5ralwqXVmjAu/B76IIr2&#10;xiuImiRmPmNxKw/pUcepSPqaLdw+ZIYTmHb8ob6+wrs49Un1K2nnupElud+xyiYCH6U6PTYbm2me&#10;aeKa7EfAxhgT0xQ5c25bUZPszynXvEH9g6xBJY2CkyA7u20txj3wK6bS9Vhl0qW8higN0Iykhxg4&#10;PuaZH4Ku7iBpdZXJVmWJom+YknvUFn4Zl0eSKBc3sUjlZo5B8sYNElF2sR7FrVvU6Gx8VXd0bH+0&#10;ZI/3iLCgRf4QMY9zVgmO9nmdYx5kTFVZsA46HFc9I0dve2trBcRWyRSkoGX7h7KPrSyNJdLcS7pF&#10;cgxiVTtVueaTg0c+rehWvvC+otcTzPdwwwiNnzI+Cw65riL221N4n1C3vhBucQoc8Fug5r1qI6cz&#10;y2l7GfMa3CRJsLb/AFy3QCuWu/DunWfiuyu5IPP0+NGVrYP8qkjgr7itaUlszpjFTS0MH7NDbyWk&#10;GrWkdxKo8syls7yR94e9X7Wwju5p/LjRILFPLt9rYLMR1J7gGszxZYateWEk4UQ2dtLu3KPugHgZ&#10;749al8UHwzYWlo3h3VLq9vLmDFwf4QxHIx6+9W6bktGYzjy7uxveHtXjkjnguLImdBs3QsP3j5xk&#10;k9K2rf7Tbzx2V1pIKyu00s7ScMP7o9hXmHnQ+GbywuRdy3KCLfIrKf3bEcBq9P8ACvi03+hJJrUa&#10;3KrEVjccKqY5H61hOPKKm0k+pBKY7gQrYoklrbIySxscKT1+X1NZFvrkFxFPaarbeStoRHFHnAOQ&#10;T1rb1a1m0/S/tTKYIpJdsSwpkY25DflVDTvLm8Mx397pz6sXdpP3Y2urLwB7ipSuFtdRbHW9M1kQ&#10;6THHHLcW0A3JcfKN4PAB9D61qWfiLS7HxDaWMjRW8Yk8u52/dUsOM496ybDTtNn1KfWUs5obiSJX&#10;2FSgjKjqR6V53az660mv+I4o1mtbS62yQjDBm6A7e471pHD817G/s5O1me0ataafdanb+dNc7wJP&#10;L8phhsckg1t6S9veaS21jL8uTmT5sd81x2jTXupaNFBNHcx7bYvJIIypjz3A78Vf8Hi7svEllcAB&#10;rKCHytoT/W56k1HsZdSlzxdma+jajPeXbyLHANNKMxkTJYbeACD71Bf21rI8uqLAu4HImUnjA54/&#10;wrB0yyutJ8dapp8Ubra3G1mdm/dxgnPH1NegG5X7Clmyxt5eNxCjBPoK7VRMGuV3b3KekwHUbO3n&#10;kk5H+sJH31PQEV0NvOlnNFb3FwsifMQijAHtWTqd5Z2dsiAESuOVUYxU9gILplvCwLGNec/eP+Na&#10;xhHYXP8Ay7EzXllaXTrJC4ilfAxyKsT3FqpRV8sJng1m69fNpkMsU1qZ/LGVYDI5rgF8RQw3kk10&#10;k7xxPtaIjAyRT9nFa2JdWb2Z6lJcwFVuJpB5a9M9PrVy21KymuVVJhDLtPKn7xA715voPiNdYvv7&#10;Pl08lCMKQdqqo6fU1saj4duZppJrW48rcNi7j0z2FWooUeeXWx0Ol6xEzPEzhpZy29scAdgKtoyX&#10;Nydi5CI2cdzjp9awtF0mO1tWje4Z7hF3IpH3iB61mJ4k1YtPBbQRBpQdqBed2Ogo5rBO6dk7s6S/&#10;urWGAQmVBFvxx2OOtc3qWsWN1c3EVrbJGAVSNtnQr94575qtpun/AGV7gapc+XBcKWbdzskx0FYO&#10;m6hpdsdt3eRqTKSqsew71nOpbYlPlfvSOiSKy03SJJo7Mjdlmwvy4qGLWtMtLSG0t7ZckAAoMHj1&#10;+lLZ+IY7/QbuWJkWGKZC+5eCAeAa5/UdQS7k/cwY2qcdhnuTWbm2a80nsdZPr39tS3NrpcfkbYsR&#10;iQdcdT7k1x2geG2n1rUNSuLjDr8kB3fderVhq119tt7S4t4/OgjysyjGVPRSPUVXm1B7G+uLa2dJ&#10;js80tn5QW7VSm0rIpWjstTN1W31OHVllku8wRsdpQYMuBgk+3vWzsabTLNpJUESSMzgdWUdDVDRt&#10;RhutS+x3zADbiSRl4HsKr3V3ZWFwkkUzTxRytuC9wOn4VlzXlawvdtrubVnqEVnbajZxQl4Jpkki&#10;l256DkCtrVLi4vdEtJFi8sQwMgJ77j1qh4U1FdbX7NZpEkxDyskowG7nFVxqq5nhu7jbbKf4emBz&#10;g+orRtpim11MvXPDOt3VjZqJme1nTcQkhAHPJI9a0rq/i8Lm1d7NViZvLjkLZ3EDjPpVSPxkk14l&#10;taM0ygAdOPwq14r02LU5rTUBuCpHiWM8qST6VSlzuzLTc1ZKyI9E8dPqXiW4+wsljHcblRD9wkLy&#10;OfXnitG/8SfYZJFjVgZIQGX+7x2rK0nwdFBK08yk+c4kgI9uoxWvqnhVmvrmdZS8MaoQSuSFI5B+&#10;lOUFfQbw8VZXOm8MQLd6DADIVby2mVgedwFXZLs2Vi9s6EtKglknPLEHtXGaVBN4avpbu5ujcWJd&#10;FhKHoWXPIrXj8UafcCaINE0sci7UPBUdD+A61Mm4EzsnY3L5oUs44w7FHRpIxnaQcivP9cTWrXUD&#10;9n0+V5oZ+ZwTgqegGK7SHW477VJN0MRjtsiNhjBHoR61It9ai4bUGZE3KFDFuAR0OKftIvdErlve&#10;SOSljvDYyPdGVBcARyrIPmWTdx+datmL6yubSKRXeG4izFIeijODW1d31le6gvmpGZCfNJH3QR/F&#10;VTxBeDTsJGrXLQ5Ue+8dMfU1Lt9krnhbRGlJeWAljtQFefhTkcH1rYaOzXTW8xlaVgVjXvzXl8dx&#10;qjSveeS5khAbJGAvbNbthJf33mFmKN5ZJl3cZI/nQp9wftEtzD8WeGNQs4I57CIyzQO0sIQlcAnJ&#10;BIrD0nSptMvIrq8vMz3MLhlOcS5OfmHcjpmu/wBR8RTpOtvjfLIot2XHXjimXEdrrOlLazR7Z4R5&#10;PmJwwfsAaTipqxvSr3Wxx/g7V7WPxC9uLwlZYWhkt5GPm2/PoeNue47Vf1Czkt/EcBZfMtrpVnDo&#10;ORcRn8huWrs/gae11hNfjgQsAsN0gOGYkY3CnWlteR6lfaTdQuwtbvdA+cl1YZVh9OlcdenKOp2U&#10;oJW5WUbGCyM81vBNIpaZrqNZFIKZPI+mT0rA8I3BtvG2taTqFiDDueS1u/LAkx2Bc8lQe1djqqi1&#10;1E6nHukRgFYY4B75HrmsXx3caVot7BrF79o8i6ZYGEbhlQt/Ft69fSudS10FJ8ruNsdL0fXNYgzb&#10;ol9ZSfKWn2JKfw71mfEbS7rTYr95hJA6lZArOhhcHque319as3Rs0khuYSzQXDBfMTgbveppLnRL&#10;6weKSMtb4aGdZQCGPXv/ADpwqO+pz1oXieW6tY6FJPYz22tTW5Zwl5asdsinGQQfpXDX3iDUrXxV&#10;Lb6ZqUscQzEsgfJKD19a9I+JWg6TFa22saQ5Z1aKNgVyWQZwfw/WvKPD2mf2p9purOB2e2LPcDzB&#10;gAnAYDrjNelhmpq7OblU5naWviDxRYzafP8A2hLcQPlo5VkIBburfhXrfg3XbzW4Xs7iMyb1LSZ5&#10;8sYxgH8a8k+H+qf6BPpMtjHcRD5medvk3E4BB7fWu08OXz+G7xZJvtCM77I0SNXQk8bCwPI9DU1V&#10;F3VtTojTgnaxDqeo/wBgytNJM7wwSeXBGo4LDqcdeRx7EViWl5pdxe38looaO8AkSaU5aKbPOPT3&#10;HevR/HcbTa3pqXGh/a7OdQmfJDeWeuc+vpXH6zp+mabfXE5NrO5nHnWiAowHQEKeSc9wTSg1axg1&#10;GLuddpWqWl54WgsJjFdyKMXL+cQsik8njlSDXM3viS+h1abS47eaOeybbHNbgHEXTL/3hjvWT4IM&#10;n9qapFapLbrOzRmKbllbtt7gZxwfWpobG8j/ALQ8RLqUKTrGy3MCqTt4xgt0596apqLsxVaV3zPY&#10;14/D+p2umyk30dwly7NFPE2VVmByGTqM9KxvBln5l0IJ2VRASjQqxUtIDzj69qv/AA31S6m0+Odr&#10;jy4pVco55UkdjXU2umafrEUd3axwwyuTgQYBdhzkCio1G4QcYyVyhrlvbM97LDEHuLmIwTwsfv4H&#10;y5HTI9a5zw7cahaavb2c0sFpBFbmSEOMswPHHtXUa9d6fDqEtheXEvnKqKiJGNznGevXisGPR7bV&#10;ruyvtPugJ7ZirMwIMiE85HcisYu61FF3nubsmjO1u1jdzIrS4dJFUBV5yAexB9a52Uy6aZrtbBls&#10;V1AC4gTgSLjDAbeQDmuv8SWUjeH9Ou3vFW5gka1nWNSGdD918emKwJbe70lLazjurd5JVMkbyHBc&#10;j09/Y1oouxcW032Lur3CW1/aaMoUW7xCa1mzk7Oozj8ua2Yb6ezjFq0b5aMMsqDI2+9cxYX1rrV+&#10;j6hbPFqNnGyI2cLtPbOMEVat9SayuxJNJKpiOySJOynuexFcmIo7HVRlbc66yvBPpMiO4Bw20t0J&#10;FZWhXbNptm8UYPl3HmdeQM8/ypmkqlvpl61w42Ox2SKMhc9CRWNYa3Y6VpU7SlQ0CBSSM5Yt29iK&#10;yjQdrCqYiMZNne3mrafcXLRAq9zMd6R5wd3cD61434y1ZZNdbSLeNE8uQqhAwcN/DzXO6z4svdL1&#10;U3LOk8LyNJBLFKcx57exFY+la1Nq87DUd0jN/wAt/wCIHPBPrXtYbDciueXzzrTXYv6EFiYxlVjI&#10;Uny48/KfU1teNNBvLzRoboxuWkUbeck/Su9l0XQ/tr3Nqy7ztBJGQBn8s1u6jFavpQXyyYlAGIxy&#10;2P5Vx8y5uY9GM4xqe71PD9F8FX2macNSuhH5iESLGcEfjXp/wyni1LdMltJZ8FJi7DDHH8qsJGt1&#10;Hj7BGYgQCnmfMa6LRNPluNNlhjSJFCnaBxt/AVVSpzvUzmr2S0Zd0ZbKFGWfy3G9vkC7s/jTNU8T&#10;rY2rW8NrnkDccba4wXF7Y6m9iZmBC4znk+1TwWP9pWs0nnOMMVIDZINDTRhJSjO02bNnrGfMRk2M&#10;SG3c8+wqp4luby1tslpD5g+UhugNZGqa1Bplp9jfE9w4wu0ZI+npWdoWoaxPC9q1mZ1BLb8ZKqT3&#10;qkrak2cXsVtU1qePSxGLRkjxsUg53n3/AMK6nwOGk0yR9Yv1imCAiLcMMp6YFcRr+rAqli9oS6SZ&#10;4PBHfirGhpIL0NeWs8LPzHkH5h2XH9aJ2aFOnJfCju761sJMXLqZWVfmYcBfTmuW1driELHYxmRD&#10;9x2XaAO59619LOtXd59lSIm3UlnGQqpn+farzCOMvBPHFPPuCqW+6oPauZpp6mkZu1pIxhbb7BJb&#10;9zMON6IpG7ngVev79maO3txl2UfuocZCjsT0rK8QXeqqk1nBYwlsH96CSVGfT0rP0KSewtzJLJH5&#10;5I3ySnvnoq96zcbanTCLUEd9puueYu5s23ljasa96wvGOprfWghhh8l0OXLdW981m3N2sl1Hc7Sy&#10;Jlps/KCR6fWrVzeJqtiJBBCs20gxq24j0zSTaYKfs5Joy/DFrDq9232pxLIxwME5at3xB4WuJHV4&#10;HEEZGAFAVfxq74ftYNIgWZ0zcsu456g+lXJ9VWTbHMZXeY4iiGCF960pz10LjXUZ36Hj2q+ErKO8&#10;mubiZppYjlIwCQx9x6VmWNxBY6kf9Bd2kOPkH3f/AK1ej+I4phLstpAjE/M+Og71ivotncXENrCj&#10;SSyuCXI5YDqeOgrrliVblZpVpwqvVnHeIrkw2pZYt8kg4x0X6/8A1q4G60nUbkm4EEjqzYDY4r6X&#10;0jwjo11qBmvXVot+yONshd3f8q2/FGl6PNpc0djZWzrB8kbxIFyccnHf61ph8RGmtgUcO/dTPlh7&#10;BvD01vcLeJ9tGG+Q/wCrz2z9KvWgiYtqjHdsOSS3JPatbW/Ct3fa2IVUxF25klHH6dqy9Q8PXFqz&#10;KscklvGf3jHhfxr0PaQlbU55UHze6L4EluL7xFM4ebkZG3oT2r23w5domlJZtIYWGfOeRvvNn9K8&#10;f8LXUemb1t7eaWRyCNo6Ed89q6q3tdUkdZ3tWTzG+4CSx/xrLERvocvspOTaR1V9JNPcyWunbzCG&#10;w2zo7fX0rC8XeFG00g3Usb3Z/eP5bZVOPWut0y5ksrSBmhVQHBMTDH51nePLz+0fPmiPnyORyq4V&#10;eK5aE3TlY6IXvax5Hu3arBau+I3chiBnI9a37FdPldLa2RHcS7d0npXPz27Ragzu7K+CMquSPatK&#10;xxpqyZg33DBTH82do7/jXsPVHPUjKMtD0fxFeQWSWDJtWLyfLlAHQYxkVyitqEdnLcw2ge1kbHnS&#10;ghU9x/OtrwzNpkayXWt29xeMiArATgfT610Hima81vwwJJLVbCztwRDaIvAXHU+pqY2Kp8svdkeW&#10;6HY3Ot+IfKhlNxAkqtPJKcCTB4Fd7488JTXqGa4mVXjwso3ZOT0rnfhtY3VvqlxPEwURnLR4zuz2&#10;HvXp+q2kFy13breRvK1oJ5W3Z2gc8+npXNV0qKwQk41djw7TLKw0/WPJu93lRkhcfxn61Wv7hYdX&#10;klitdw+6iY4q34u1SCHWEkiUTsgHGPlH4d+KyJZNQ1Em8SBo1BOwIO/tV21uy5xfM7Eut6tPe3Vv&#10;Fa2aWgjQR4Tks3c17H8CfA9xJqJ1fWYsLbJuhVzkAn19681+GNvJN4wh+3WaSyKMIjDG0+pFfRqX&#10;6W9wWjuJGjjT5oQAo/8A105MwnJR922pn3ru2u3F5cXpmitDjD/dI9AKu6jqFvb2yyAB3kYABRzg&#10;+tYPjLxDZ3NiVc/ZJFXesW3qO3SuQ0rxxb3qjTbopBGgOJhyz+n4Vw1qT3sVzJWl0PabC7haTZGE&#10;81VG/eRVk6jZvI6lGkTowU4y3brXnPhq7hhV7WO5DtNhgzNz+FdForD+02aWTKgfKT3NeZJu5ca9&#10;loy3qml3EsitcsFhR96xrwPxrX1DU7dtPaM4iAI8tF6yHHeqF3eC6nWNJA7EcoDyR649KoXMCwXT&#10;NdSCMbdwOCS3ooqozexd/ae92LsFxLK6I5fyWOZCO7dh9KfPNFMjW74jiLcnGT+HpVA3V55aN5Ui&#10;26gqSvYGo9GMjy+dcgmIP8q/7PrmtU5LUizWtjL1ezaw+03VvANjZ2tn8s1wmt+NdYvLeWyuJ0gt&#10;4z820DLAdBmvZtddtbhWzs40Q/w5wqRjv+NePeJvhjrVxLdXEDMYUbLsOjsewrvoOM/iOhUFWj2Z&#10;zVz4sk1Wxe1jdw9uw+9n7vqK7z4UG08ReH7uwuWW1tbZ2YiTJLN16/0rm9E+GOp+fbzN+6kLhFjO&#10;funqW9q9A8IeDP7E8QOzXTpCw5h25BPrSqRgnoyZ4fkinfVGBp09ta+JTssja6ayeWbqQ/PK56fR&#10;ah13S4rqUWsJDANuUBPlI7nP9a6H4hE3pa2isi6x8h0XgEdAPes3w/pOrarYut2ssDt+6uJUPAj7&#10;AfhUSWiY3F35l1OQ8X6Ot/NpllZukZ8xEiWEgs8meP1rrW8N6tpd9Hc3zILh1VZIhyVx2z2rUvfD&#10;2m+GVtLuC1a4MaEBjjcjdjWnpeoWeoWrfbtQJuCN2wKc4+veiUmkiJ1LaPUwfEF9DpOH1C3M0ckf&#10;AbBA98f4Uaa9vq11bW2lxxwjaDJIY8bR6D1NRaroLav4ohaa4C2gHy7jyQPbtzVq0bWdJ1Zrixh/&#10;0HhXjAUbvpn+dGnLuTJNfCyxq2iQo+yOE3LleSw6n1HvXKahYyp4ltLiytl/0ORGkA6HPUD8DXb3&#10;tnqNxdtKWEVv95I0YliT6e1K9vJp9u83kgySgbuPmNTGbRd7LU8K8T+G/t3jd7Zc7JJtobGAM+/p&#10;Xe6V4KsfCc8V9cKJJZD5UOORkjBJ9sV1jnw/duY5IzNeDMcwQYQN2wao3jiRoYL18iFhhmJPy+g/&#10;DitZV7xsFSsntsL4Y8nS5riae3jusg444x2q/OIbyKForUI2SZB13fT2q1rg0mDTN1kxMY5IXqB7&#10;msjSdaWzuFtSd0T/AHf6VzN32MVN25kaOqXU8Vr5AjVFZPmIHaqGjW8JHmGQ5xxWtp17aalq8cF4&#10;qpEOWJx0HpR4h0+BN8+nOEhclQoPJA7mlpY0jNTVtmZdxcWunXkk9wbm7iyBIY24AxXnPxN1zwtq&#10;V1FDors+whpMrg7vTj0rvfFkbt4Qe1t9kS5HmTY5J9TWDp3w7hfRo9VbbtKkZ4yzDvW9JxSuzSHf&#10;msSaZINQ0jdDZvbQhFGSMnd6gfWk0zUbnUNajsXlL28kw84hCDHt+vY9a9E8Pm20+1g+zWxuLeG3&#10;AcbcEtjBB9azNGTR5L26mjMEMnLTK5yc9sU+ZasXLHldzhPEehTeKfFa2tpE8UAJD7ukmP7proNY&#10;+H+hroKW+nX3kIxBmLkeY7Y5H0zXU6fMGFxEiwukmAnPzI54BB7Vx3jrT7nSPC2oaneX26dZNipG&#10;wOT247DjrVQqSkrRGqsnZRPONd0mOy8AT/LvSK9dYz6qTn/Gj4X6lp8OkyWcUstxeySbRCEPyJ65&#10;6Yo0a9vNf8A6xDPJmO0lEiE9SCKytN11bLTlsbC2g098bmYkbpB/eyefyqLN3iycRrBNrU9mvNKs&#10;U0EERGa5uEwD1HPpXCTeFriby7q1liMcMwV4fM/eHn+71/GjQ/H1tbWURWOacwqVRZDyW9fYVni5&#10;m1G+i1CSeOPZIMt5mwYznGamnzK5lCtNxsz0a8tdNhhklW3UWnlkDc2Fzj9axvA97cW9/LcfbQgP&#10;7qGNQf3gPf2xVzVvFui3OlPprLGzW8YbbHh1/E+9M0nTbjUPDxvkmtAsf7zZGcOoz8o4+lH2XccK&#10;sZxszsNO17UrKz1G1Zo2nnjCqVXLR89R7msHW5dS1G1fTYoommghzMQ2SSe/H8R9K0/OitlhWYhW&#10;uEPmyZ46dM9c5qosNvYziWG+gR3IeUo2Qi9gfc/nWETS6R5L8Q/Cer2ejwalqU65kGI4F6gen1p/&#10;w0+32WnSQTbIoUTe5bjJ/h/EV6zLeafqVwBcaY9wRL5UczD93nqQB7d625dF8N3kkVqscMc7kySu&#10;UwEA7n+grq9snHlkim6claSszl/B/h+1hs4dUkm825kPnGKRsq/pxXQQ2qWEKLNCsjzM7s7D/Vjr&#10;kn19BWDpmlj+1Ly7S4b7LHceVBDuILAfxH0X0rsJrkalpUlvu2iEHCjnaPWuadTldgT15W9Dmbm/&#10;t4by5SJVjXaFdv7hPY/hTIr5JLmOO2LMQQoCoSMeorGnt7r+2W0t0JE2AoI3NI3rXS+GZrfT5WsY&#10;4WivYX+eQ8/MOwHam49SJU7asux2CNGXa+lS8kJKljjYo9fSuM1rTtYaJ3iknuUjkaXzAuVIPp3I&#10;+tekWC6VDLPeNcLdTEhXhx86sx649PepdX1rTdFSeDT4XvUuoNkg2j922fX0961pu25UJRj0uefe&#10;DrS8+yreMyr5qMRFsyQ3rWLY6Tb/APCVm/1wyyRI5yEHyqP9r/AV6XpBhfTp9Sm2wlHVVVPfuB6e&#10;9Z2raHqGp6lbRx30EWmxtvAWMAknrk9/xqE7tmsGlc1tKu9PvtLltbexDpIP3ZC42jtiuHuPDWpW&#10;148MlxtiZ/MWIAbfbnGT9M139qbWzZVtbcs0D4Uj+IHuasPcQ6nqTJcJFbwFgC5PAHt71KfKxKrp&#10;Y4XT9OMlxNJN8q26bxu5MmD2H9a3tJ1ywumaaW2aziiKruRAN56Y+tbE9jpbymKGQtsRkjfoSB0X&#10;6VmNp1v9m2m2klulcYJbCqfXApzSkibxktyaaz8zJt5ZOWzhmywBPWshnvLTUmsopXlVn/dxdRx1&#10;Y+mK2ft7W8MkTbS8QIcKMnJ6Vu+HJrOMC88mMT7cI0oyTnqfqKzpe67SE+VfEjkha3GrahslnaKF&#10;H2yt5e0FT355xVzVdA03+zodPsXW4kso2OTzvHZvrWV4l1YRatdLA0yjzslm+6R6KOp+tWvD9yg8&#10;RwJeK0aXcxE0xPy7ccBfpWlRtNWKTkttjndKafRxd3WpWUklzcErbMRhYwDyfpiut8P3klxsupZI&#10;lhl+8E9R0wT2zVfxt82mrptqommd3MWwZIjHVj9aw7bUDJFpemsYYraNkMgUEs7ep9PpUTXMrmcl&#10;rzJGhLo9p9jvb0W7NOxZY4wOGdj1b271kaJbXGi3jyLD9oRlChUPRs9Sa7XxVcXEFnLDbwkRGIzS&#10;ELgggcfpXC6JrElxBBDYxgRJljK5wAx/nS1asOc21rsd3fPM1pAkYYy7kYnHA5zj86vxX9qurQrf&#10;R/aGYnKkZUHH9DWF4g1a+0Xw/awixVTkOsj5Z58nqR2ArAj12abVfM0+F4kDACN+Gz/E/tk1dvdM&#10;bNrRHW67dGe8e3WQQwwDAk2hOfaudvlubN7mQ5e1aIDLHGQOfzq/LDcaqI12LIyNuZAeCateINTj&#10;1awNlcWa2sioAIohlY9vAwe5PepSTRaWmqK2h3v9raOxkhjgnUBI+Ms4JyT9BU11Imm3irEWddjj&#10;P+0MbR/M0mkaWV0IBUkWdlVkf1XoAKwzaaneTFWutybiCV4LN0/KhQHyPZHX6dqMvnNcRybIpIdr&#10;KOWx3+maq2+tQ2vh+ezXJ1CcksCfuL2A/CqHhy1ubW9la+kzDDE3lKB8pbHcVRgsG1LxDFLCHZGI&#10;3FjgE9qOUFTa0bN6GG6udLtreR2leNCEyfuL6VvaWotCC6okscYY5OSxxwtZdzKDbGO0dQkUvkrK&#10;P+WjdyPaodFkup7y5t0LOwcZ28/5xRsxc3RG1dXl0phaaGJiAWmZvlGByAB/nNctPa3Xmtqsjt5p&#10;5CqfuKK0NRtbmSKeRbossRLKjdSB1qvp91HLbZ53s4UrnO0D+lORC01Zna9r18lgzQxSM0Y3knOQ&#10;M1d/taC8023usGczICFzycHBJ9Oa14ZtHurKaGS1824ZgiBRkAZ5JrnG8L3mnvMsUB2FiyZk+Qc5&#10;JPoPao9kmron2UZaxKen+Jby1nktrlT9mi3NbjPXJpNRurW6vEQgGZyGEbdPyqwNLkvBOsMf763Q&#10;uJI/uLxn5c+1eXeJNT1R9YFzYRtEwQIrMd2D3OfWpVByd0Jwn0O61bxbb6Dcz2rqzOowyI2QD6c9&#10;K1vD2s6NrV2A8TC3lhyyyOWYPjoPbNcPpt54V1XQpJXDx6pCwilWTB3serZ/u1p/vdJihlt4beOG&#10;KRFUJghh3Zj1NPkS6ai5YrW+pn3Hh0WHilNRlt5JYxOFLKM5/wARXpmvW1ldLBYl0KiNZVlP3W28&#10;7T6fSq1prGmakslktsfO3FuGyAv8P05qY2pmW2uYJFxaqS0XXcT97Pr6VjOpzbnWmmk0Z2jR28dx&#10;faUuDJMTMM8qisOMVe+H1neQafcyTszLbR9fQdK0hpcFrJBItiqSSZLvG53AEcfUYrA0+91TRr/U&#10;bJSw00DcYyPmcDrzUp3QnrfQ1ZtSgtYftEcfmITiVQMc961bC902505b+3YK8mBIN2Wz2FUbe60z&#10;VdGij0/Du0peRZFyEyOme9ZenWMum3rTxgTKFZ0jbgZ7mk2iNI63Nnxdp115aLa3ku1WDF1ckHH0&#10;qHT79UtnjkUGVuruclz+Pei11Ce601LS6jNuAzfLnlieaz9Qa30jQt00Es0gfG4/MxY0b6ESqKxn&#10;a3pDSancantfzUhDBQfutkfgRir1pfWBktzYSQSStGfOjxkKT6n+tWLGdLxDIGV42GH54xjpWO+k&#10;202pP/Zs0kSRx7ZIycEse/uBWilfRijZrexUt57u+1W72XrNNayBQig8qT0JrrPKeS6t5Fjt3jgG&#10;+RpTwp7cV5L4hQ+E9Yu72fULmWV5FZRF0J7k/Sus0S8h17/iYQ3pbZtJjJKqxxxxVTjbVCg+V6nV&#10;63psHiCymt5JJbdX+8I3CiUdgR6VyWu+E9H0jw5sg+1S3M7qiLAny5z/ABN2FdJJqVo19GXk3SdS&#10;vRc1Y0zUYhdDb5MsJY+YrNwR3x6GiFRoPbdOh89ax5+l+JZdMvt8qSSCOWMEknnjmu0tVHhu3uDD&#10;cRjaoaO1lfpnrj6+lXPic3hzStWa8ureb7ROTJb3CLuEQHYnua888YLFrd/bXlhqK2lvbR7o0lbJ&#10;V/r611qi69rbA/eVoHpkHjCPWbK60dtSP26GPzLWJlKl3IxspfBd1Nb2OlLPdvBOZTvBODjdjDA9&#10;BXj3hTQ9e1XWIpLUStckhhKASVwfvZ9BX1V4d8Irfr/ampQW000ESxvFjIdx1cGtXgFTWrOmOFcI&#10;c1RkeqXVtF4iS3kkRTIGEqQsGjKkdM9wazzo9rYwyT2dmv2W4l8hvIUjzR1+bPv3rr73TdHju7JP&#10;7MXPlbWwPu89KuzS7obKxhaK33XHlLGQMquOWx69qlUooy51FblGCxZ9Che8u5ISUaDYoG5E9M96&#10;xtQgh07Sbm4tJmAhUfKeSfTjtmtLXNWsLQyWkbMwXoM5O7OKr391pUnhqe3kvYg8wCPtPMjN2NXy&#10;K5jOvzdTjG1x7t44kPnsxEk+04JUc4+ldFot666iZbiPy7GVT5aKc7SBkE5ritJ8Orp0l7DvnN1l&#10;sKvR07fhW5ok0vyQahE7Zg2bdp47Cr5eUOR9NTo7OHzA17IDPBMBhCecE8UsV1DpTNFOWRLfJhX+&#10;ENnkH8KW3kjs9JsoYTsCSFJA55wBxj0rl9RtTexX8moXDx28EDSKQD874yo/E1lZSYat8qN+48Rx&#10;XMyJcTFE3iQqOQR6Vi6zHBcXFxdWMW/zJBIXI43DoT7U3QtPa+VBNb7cKrbm6bcdPc1ieI49esdQ&#10;mv7JHdYgXkjbPlFR0BFEYyTK9k1ohtnJq2i6h9unQH7RJ8m4kpKc/e9ufSvVdLvktdGnbWXEJRfM&#10;RFkBIc9q8Gu/HF1qN1aw31r/AMemxlSJvkUDoDn3pBdeJNaO2O3ZId+8yyNyxzwM9q2cJNENVJ6R&#10;Vj0jXfE2oJNaNay4n2t5cZ6ke/r1rj7/AMV3emarBFcqWfzsb14IPqMelTxSag2qvFOIUkghVW2s&#10;Tz2wT0qmljpd9rht9SvI1eJw6IW+8vU4PrXMqb5tRww9tZM6PXNYfUNKlezmRHfDhHOBI2ecCvM9&#10;Z0vVYdt28kQBl4VJNzAH+HFd+dKt18RWWr6Pdqht1cssgV4xhTtBB4OazdR0S8eGPVdQkERuZN6t&#10;DFgI3UBVHpV00i6cIJ6am38M7PV9PtJnuNNt5471DiO5LAsR6Ad60bmw1Jtbtx/Z4EM6DakZJwAe&#10;cfSqnha41JZls2FxM0KExmY4Lk8k+3rXYaXrkzWHk3CI8sxMK+WcMufQ/wA6qS12NJStK7Rk6poN&#10;5easfsrmDywNwTk7enJp/jjSIdFhuFtLXzDGi+bOeSeM/L6DtXT6LdW1rp1xJv3SFPKcDsR2qxYX&#10;Npqtt/Zl3GkXmnqTk59c1CaW5LqK3LY8bu4bi8lto49yuV+U46Z5pl/4eW3ngS8v3iieAvMyoWw2&#10;eF/GvTvGPhmzTQYp9Pk/0i3l8tHHUZHU/lXAa5Za/Y6N/aF1KJpZ0yiD7zH2FHLZ3Q3t7hoeFNUi&#10;h1S5ms4rUQxRqJInBV04wSp/mK5zxZ++cpI5ggaTJlzwik89OpNc7Bd6pa+RfX0LRxAEFo+WA9x3&#10;rqoLu11HwtaNfS28CyMznzwB06UWbdyXTkpKUyex0nT7e3guNJuI7sHa7Sg4KBf7w9a66z1h9PH7&#10;2zWSK4j34Y5K46EfWvMpvEUEEaG2t5UnciESRLxsHUnPqKua1qM1glktndSNviH2VkbhXI/iJ6Y5&#10;zQqcr7CqSm/Q9PuvEFneaamoW1vdRiylWUFhtXceCgqeLWILm7juILl44Z33OSAfLbuCPSvHfCfi&#10;TWlVdNmdbmxkk4Y/eXnqfUCuhn1GPTVWOQl3kyXKHgZPb8KyqOUXYlqXU9Mh1DR913A+yaeMiWOP&#10;ja6YwSufzrgNZ8Ow6h4qvp9OuWitm3MrZ43AZB+h6UaRq8FzfIssIRpYzFHJjOR2zS63qLW8MVms&#10;DW0yttW53HbID1Uip9o7DTlF3K2m6xYWeny6DJdlNQvG2qHzuQj0PcHtVvSoL6LQoLeEmae8uDbo&#10;27JRvQjt9a4/UJo59VbZ9ma5tx5rO5wcDpj3rc0PUL+704sVNt9pVnDqOQw4GPTrU3sUnJpysdV4&#10;ekv7eExRxrJNGjrNKV3AN3Aq3bx6jDpkc92PNFxEZMA8oQSMfWvPdJvr3SbhbO2nnQOzeYFY4LEc&#10;Emu00vWJGAhdW2mJsyN91M9TTjcXnYXW/G9xavp9u1hyibXZF4OOmfesxdSvrdS6mSHzuQv97NdR&#10;cWaXmmedLbxyWqgJ5y9j9fWn6fomlTaQ1m+8NvJLnO4emPb3rVQUg5YauTMGZnZTd3EqqygNgn5m&#10;PbHpXWaRqENxptxJFsilWMsqgcq3GWx61kW+n2k16sv3j5oVPQEdiO+cUk81vBq81yYXiPnAYUdj&#10;1GKtx5UP3Yqx013rF3NapLahVnZt0gz8q46Ef4UllftcqA9ok1zcReZvHBVt2Kx9Qdriz1jTLWcZ&#10;hxKjIMM2OgFTeBLO8YoZGIZFBIkOP880Jc24qd7tpmtcaJNeaXcwmTZKCGXI+bPeuJ8a+GX1TwlJ&#10;YXiAyiLfGx7le9d9qN1f2szzyNsBYFzj7wzyaSa7h/dgFJjHxGmfl5OazlQg9UbxxT6nlB02O08M&#10;WseZWjhcMR2BGCP1FQ3vkWtwXPzWU7q25l5Xdz/PivUFs9Kv1uIGi8rL7mH8Kis++8O6XJpVxp8s&#10;iMJH/dMnUjt+VYLC6nU8VTknzHkVzYTXwure1umF0XBRdoCq2cZ/WvKfDVhd2HjmS11iCRLmN5Fk&#10;XbtyR16dRX1DbeD/ALJBLHazuzs25VVMsSOrZPT6Vh+NPCa6tbWviW1tYf7SD+bdYTbvx8pGOnIG&#10;a2w9Pkuu5klTUk0cdo2iyWZvoY1t0SeNGh3EbTzkAntmukWzNpHarLiOF33oVIJU91zVG9s7y4sH&#10;0wW/lTSLvCNlQyjpz2qXwjMbmzMd9FKsTFomST5tv41zT5k3cJKTlzdjoNWhuIYxc/2i0Uc0AWIM&#10;GIDjoT74rnPEFlceK9GvodPubeXVbExzwklQQw6jPUE811UUwttCe0k8q6g2hELPnA7c+1ef6fdH&#10;wjrAhvITbXMhZ3PMizITxz0/Kqpvqjmkve1OTvLPxVofiC41p2KzCNZBONz4THRveu9t7iz1wWi2&#10;MhtbbVbIvqPy4CyE46fXmty68RafpsRmkhS6tb2Da8Nzk7MjnB7Hv3qhaWlr4u8IW09mEtryzkCu&#10;sB2tPETz0710SlzK7RtCUWuWxx1v4WvPCmoS/brhZNIZJBHdRuAAzKdoK/8A1utWfChutLsnX7YL&#10;lRGJLcE4YH09iPauz16KzutGfw/cRybIlwEkw0me1cDp8FjcGdo5JbhLEKqDhHiI4OfX6VhJ897m&#10;clzT0RveIorPUNc0WQzCO5u9PMqSBCGVh6+1UtDtCtxG1xc5VNzSRA857OpHGPWtL4iWj6fLo2pW&#10;Mjzw2NvIrhWClCRwR61l6FcWOsalaLFdG3uoVE5jWEJuz94NjgqalJ8t+hMUueyNzUpNPzCbS6gS&#10;aaIxvDcyFCjDur+po19roxaSU1VZLhQfOtboI6SoeAQw5B981zfjrSL23uTd28m+xfbJFlQyt2x7&#10;HNN1m6lZ7HT7e1tjex2gmiM6kMwJO5FHTPtXRSg5WsFppP1Ohs74aKJZtU0y0Ub9kbWe5XG4dwSV&#10;YfSqc99ol9rAj8u8Qlf3RZkw47hW/oaq6Vrl/cQ29vrlvItgBtjkmiAAb0LL2rZ1RrK3LHSUjmBA&#10;3QTKG+qqen0IqpUW9GU6rhrLc4rXPEP2G8vdOtZZZNOOG2/ddT2YD1HQjoa5rxJ4hlu5LeOONo0M&#10;QWXH3SCetXviJHcxSPNFHuVhyccr7Gqeg6bqOoaSrR6bJcSRKzKUXOQRyPcd/auunQilc5qVJzfM&#10;0W9T8H21/aNBYz+ZdvGjIpyBk+9cz4HY2PiFbC9ma2WRtrsy5VSDwT+NddpPijxAun2ujPpaNd2s&#10;mLW524coOfLb1x2PWo7fS7htZS/1KylEizFnXZjAJycGt4p8up004y5720O6lvfscn2G7Cqhk3FV&#10;4Y+1OfxC8l2ltGxhiBwsarx7ZpZtH8y7+3TO08incFAO0D1JrUtdK0+V1vIZwZ+42cLXju1rstxp&#10;wle9ipZ3WUuSDtJ6E8ZrZ8OLf29t9pExLNyM+maqw6Tbrfh3uYxETuJbgH2rca+s4UK2myYBfm+X&#10;AH0NYSaREnC5zHiU2tkr3j83kh+Ug5J/CszwjqF4dZZptPxbNEfMxIR+NdBqenW93IZWjVsnO5ic&#10;rU0DWNonkxfJBKuwuoyWbt+tXGppYdaMJq7ZwXiZE1DWT9iifjltzYxz2rW0ObVobhIoSWt41+b5&#10;uFB6kitS98NrLex3MMMk/ltud2G1V9h6mqXiXR755UisVeCNhufk4x17dquUlJWFOMZbMSeDR01+&#10;C/RjMo+ePjO411+tWl/cS296skUeyMSEogLBOv3u1edWsCRzMZ541kjUkENjb74qOfxZfNbzadpj&#10;fbFI/eyKSo+nPasnGTd0RzybSOxvtci0+L7R5Mhll4hZvT6VRtb6bVGNxNCIRHJu4OC31P1rmYLm&#10;61LSt90uxLbjzM7gMdAKw7DUtYF5JqV7DNLpyHoQVST0HvS9jUbuUqStdHqel6nYyeKbKILDDE2R&#10;KT95vz61ieKYYbjxFJ9hXZ5WSXxhcf8A6q5jVdVsXC6lFpVyJGUNBvbCj1Priuq1bULKTQNPumLp&#10;I8Cuy+XtMjHkn3FV7CUdWaYb42nsytZvbCNoLhSrODhieMY7+lZourHRZXuLO9F3MxzJ8pC8dBzU&#10;HiPUoYbaPbIV88BsDufxrnW0m+usNHKxll5KHAwPf0rCMPaJvY2q0mlyx6nUweIVlH2y9vJZJm+7&#10;ApwoHp7Cr2lyalfXf9pMi+SgwioMla4m18IiynDalqaW69WO4tXQ2viOx0a2ntbG6+0J93cAcmrp&#10;QUHe5yTpulZM24LO6uZpZ5pGEZB2q3Umq1/qsemn7PEVDnAeRTyB6Z7VgxeILzUJHkWOYbRxtGNg&#10;/qTXO6v4msLe2kgmtne6DfIRyAO+71NTyTqO51Rq01Tasev22qQwaSjBwpKlsE53e1ZR8StsFxb4&#10;jijfDhu+Oq15tF4wh/s6K6lYK4+UrnO3/wDXWRd+JJZWLWmUB5IfpTp0qrdrHktt7HbeMNSvL26j&#10;uIZkiafAjRACFPeuyl0e2v8AQ7XQ7mZRIkAZY4l++T3Y9Sa8MtNSup7+EySFVVwxx90V6xoF5ezS&#10;K8LeZcOMGQ9Meg9q0kp02ilVqxmrbm5b+ABoiLKrLOWG7AUce2a3fA8U19rwupbQx2cC+XIMDJJG&#10;OKTwppupzTNdXt03lEEBA2T9Mdq6212WBDQkbBjJx09q6FWb+Jm8qzlHXczte8LRXd95SDIC5AIw&#10;oX1rPudH0200u7+USeSDgEAJ9a6psSaqLiW4eMsNvTIFcZ4o8yG92RWT3MTt875IH09KqM02bwrS&#10;lbyPGdWjUXkzGMHcxKso7UeHdGuNVuWka2MNohwJW+Xc39a9I1nTYrVFlmsklLrlY415UH+dYUnh&#10;3U3tTd2sgghGT8vJ+pB6V6cK8XEdRczvEgY29lqEcH2NLhlXBJ5BI9a0Z9VvNTVdN+QEZAt4I8Lj&#10;Hf8AGoPDXhW41dpr6+vnYgEFVO1mP16Cuu0lbLRLRIo9KRmc4aVMk4+vWoniFHYw9nrfqYmiWd7Z&#10;wyaN4ds1bU7llae+kGFg45A9aXxD4VvdPtLqC21J1imjQXci4Jc9Qv0zXY21+o0q6vo4ktokyCP4&#10;iPrWPF/amsSC4a1kiswflGNowO5z2rONe92axduh5LNoPh/TrwTXxmljyd8jDBZsZAA6/jW34A1X&#10;Tbq8uVuLdI5I4ysSeX8uOxA9a7zxH4JGp2MlxDCru+cADhPfmuR8DeGL7w74ugnkeM5BURMM7gam&#10;c1ON7ir0pOPPFmDpEdxa+MjP5Bhww2q3BY+9eqWsE1xaTXNyiCHO47f4m9K57xsV0u+aSTTHeaRx&#10;5cy9QD1BHoK35bie10y3WFmcDbhSuS2e+PSt6ck0iJwbmpJbnOa/Yx3ejz3EKbfMyEjI+cDp+Rrx&#10;HU0bS9RJdQ0itypP6GvoXxZB5GlDMUiXRjLtJtwrE9B7V4TJbw32vzx3UirkFhnoSK1XvXNG1yam&#10;34M1m7k1eGaTiJjtwOgHtXqkty1tvkub7yUKfKy84rznRtc0nRNJkgWBJwekhHz59BU2peMm1XRo&#10;rVQvD8RquNo9z3rzK1FyloiKcKa1O78FyPd6kZYzMkZf5pXc4I9K7W91JWvlWaNvIU8Mi8CuQ+G8&#10;skmmrJdzx7UbOwdCPauyvtRsb6OV2eKCOMAJGTyffFcbspDTg5PWxqT6lb3tgsVpblLRTgFvvO3q&#10;aZJNDaW8cF0CuT9/oPpnvXJaD4ltYtRfR22F8l2duSuOwrpdVktdajhVZUaRQfLUnAU+9aRetmQp&#10;q/Jcq6P4gtbjUprSFVbHJLn5VXPJ+tdb/adrb2arHcRyecTsGM5PqK8ph8MXWl6qzTXEfzxkgM+F&#10;IJ5xXX6YlndW0L6dOZLmMYVQPlRe+K3dPqi5QtK3MbEV3avPH9oKwJ5gG9j1/Crtreadc30jQKBy&#10;URz1Hv715X46t9etdSF6pLxR/KAe4PXGO9XLO+vLGGwsrNXkMpBYsPmBPU0uXzIq0a0Hoeialptn&#10;FaLPuSJZc5yeTjvWDAyW0wZIT5Eh2xRd3PqcdBUmpxzXUFr5s4UjqGPAUdTjtWja32lWlot0rLdy&#10;H7ok4H1wKV31EqsrLnOS19pby2ug9pIHjJVAWzg47+tYXgyxgsYLjVNXa6JtyPJixw7dyR6V3Fvr&#10;QkE+9FMrtkykYCmpr22h1TSZbW08r7XKnBIzsUHk4q6c09DSM4Nctjg31OOTXJWaYtayOCGYbWP0&#10;HYe1bOsSRyWZmt5MEKcZXk+1c74muP7LgSzuIFEsYHLfez059PpSzaprUOgtFb2tsbiVAVnK5eFe&#10;4z0BpzWpLhJTRraLqU9iv9lXk6TTf61c8FFP8OTS34FxfsBqfmyA/vGL4RV7Ba86urPVdNt7fUby&#10;b940hZQCSW+vtW3o18r2Ml9chpIWBOyMZZuOB7c1EoNS0CUXHVGzNaLajfbarbRoz7TCMFuP4uf5&#10;1h6XFe6lq4WO7YqhLDeNwc/WsiWPUtUspnlVbe338ZYE57V0unaxaWNpb2MdvGQUA/doSwbuSa0a&#10;dtRuVlrqbGsWd1Pbi2VkEi/fKDAas7TtOt1Jjn/dzBTgbsYPsa2Lm1mWCG9t3cSbSCFbJxnB/nVy&#10;68O2sUKzLJ5kiR7mcHHze/vWUWOKVtDn4NHuLXN8mJZH+VJXOdo9AKvXhvJYEt/mXjnP86u6HJdX&#10;Fi0X2wQqW+RvLBBAPTmtDTpo4rqVZ4Uff8o3dPqKT1G7btHI/EW4j0LQzaiaKcTRAkZyQcevY1yn&#10;w78Wz3CS2V2lyYf42lk3BsenpXU/GSxim0mGSBk2ht2AecjqfpR4b8N2Oq+FbFkhS2lbKygfKq47&#10;k9810xjBw1KdKEoLU6nTvGH7mLSoLW3+zOCd6dOe5b+lMbTHgtryG3Qlyu6Vgv3yemBXM240/wAO&#10;zR/bbreqZKIO5zXUaZ4lTUIt1vH5gLfMoHX0JPrWD93bYzT9k7bmZ4c0K+sbhl1h7kBCJHitxuOf&#10;9o9qf4x0mPX4TZ3Tx2carzHnL+wz2robPxGzrLZwIhYuGmY/d+XoSepxWbqNtbTXMt3HKsl2+ZNy&#10;gkKCf88Vd3ujaM7y5krHm2m+CLvSbXU7GI+ZFdRZRE5AbtXj3jvwtfaBeA3ykXBGdrnJUentX13o&#10;uqi+vVghgSOaGPYh2/LnH3j7+leW/FnwPer4YbUbx3uLxmYl2HO3PWtqM3z6nTT5asXFrU8o+Gnh&#10;/VfESzRWsbED5pp2GVgjHr9aXUdFvjrJ0m2JcsSqbmwGrY+EtzrKG5sYr6aDTAQZFx8jN745NdB4&#10;61jT7nWtPtdIsUlnAxIWTI3d8Y71u21M5YygrwkjjNR8KeJNFIs5llAuVEskKc7x2J9q6Lw1dX8e&#10;m3Wn3SvbuU+RoVIL/wCzgV2+hvd+F7611q4jtdQm8oq8crFhtIxtx0zz+ldgmn2viDT7dJLmysL2&#10;eXzTHBGS5I+6pb29BSlONrNCvSk0mjHg8O6tf+F9PXUbiOMpDg44Lg9AfeqcWg6daxtY3E5juAMM&#10;isCCR2/+vXo1v4UukgZtR1SS4MQYrLKdxBx3/lWfa+G7G3hW5R4ySPn3g7gx681xytrZmjlGK3Rz&#10;1/IkGk21pC5gwwLyBcHA64rJ1zxBa22iSXlrJuuBIY8hugHfNdJ4wsLq8QDS/JZoQAipz+Fcvp3h&#10;J7jwjfnUpBHLLK0pU8eXt4xj3qFBS1uTCmp2d9DH8G6xq3iGa7t7FQhiRppXz91B3Y1u6HrMlvZX&#10;sF7KQFJkkkX2HC15/wCCbLVrXX7iCxme2i2EyyyHy12juSe1dXY2dpBam0TUlvklfLXSA7c9wuep&#10;z3rSpRSJdFRbiztvC+qWd5apq7RRW11gNFGGDSBemT6fSpmVUv5r61WFpmctuY5O/wBf/r1jaNpN&#10;nbWjxmMibyy7O3XcewPesi2glt7wIJ5lWIjahPEhJ5BPtWbXYjlknoz0fRnEkzC5hgXc2WyOn41c&#10;mh0u91WWRYbcvBatEbdT/rCRww/nWJb3UP2d1b/j6/hI4XH+e1YGralcaUwm3bDgrlV5b3HtUJS6&#10;FxcuhtyXCTTw5tHVoV2yRYwGHQVu38a3mkgWrrFAkIaZwMMT6L/KuU0PVU1s+R5ZhkAIE+3Hnntn&#10;PQ+9bWl3E9rbPZ6lEZF/5d1HU+xrNzcXqNpvUr6cNR161vzpcXlJapuaQfKq4GASau6VoV+3hyC6&#10;u0JdhiJSuC3uAf50TXltpNvdXQZ7aRVDvtGQ5HQbelVvD3jWS+EVveRzCeaQ5dmGEj7VoprlEpKP&#10;wx0Mm8mks9Xt4b2N0tRKGchT8w/3q683mjX8suoWcwCKyqAD09OKTxB/Z2oCGyRXmlDBFVRyx9TX&#10;P6np4tI59OgmEVwXB8pByfqa0bi1oDgnrF2Omjg0OS5kjtoQxEfzyF8jcepqhBDPaTSx2rrP1A39&#10;PfFJ4dtLOzs3GpTrEyg/J/te/wBPTtVjSry8utQjks4o28kFS5GB7HHrWMtGhqV1yt3MW5gW91O4&#10;eS1jKQx8iZckNnGR6Gs25tPOKXsUmFRMKnf3OPWtnWNJ1GW5N5gC1RwWVc5c56n1FXLbR/tWmNH5&#10;Rjd3zvP3lU8nFXON1uaq5Xj06eSGK7WAGO7j8krv+bd3HHTNU7Xw/ZQlDGq28wcvI456dFArQ0y7&#10;ZZr+LT7e4kjgn3Ru5zk4xgU/R5lt7ma1uuH25Xec4LD5h9Qazu46ESm4mnqdu83hS6knmlj+0R7Z&#10;ZcZJX0x2FePX2i3lvLBa24LJk+UVGfLB7tXumn3lqbFdPuYHn3kBl9R71zGrXot5po7SxQiRthUj&#10;7oHSrhPoNSXLZq5yN9qepW0Flb31sZ/mCqWXL+nJPtTrS3tbnxGIY3+eMZZWHU/4Vs6s00iQPdRv&#10;cytkbV6Ko6NXG3EV7Hey3UdwiTzzDC9GFa8l1dGCi0rx0PV9G0qz0dri7F2JZtu5WA4BPQCnWmn6&#10;TNqkFy+WeRjEf7vPeuasvEUMqDTYFaTaP3g6H5RyCfQGsdtbmuNMuIrZmhdHyW6E5OMAVmmyFUm3&#10;c6l52sZmi80jTIJioKnmXnp9M1FpjNb29ze3KpFbwZYA8AZPAHq1ReElNxpkf2uLzUTLEE/MfYD1&#10;o1t5LS9eC/AEMkSeXA2ABkfzoWw3dk91Fb63tmtZvskMa+bJGXySMcAn3qpZ21zcaPeu0Pk26qGE&#10;inlv8P8A69S2+j28lpctYzta7YVEcSrx1y3XqcVxWqeNL6znOj2PnvCJSWiZcBvrxQk3sW+a2mp0&#10;cNleXNzbSW9wC4O4Rg/LHnoK1dHifw7eo0l02ZnKnYeXOOaydK1S6aFoVtIoWOHeXd90D+Hjuav6&#10;FJJq9tdTNZ77iJ/LTcD+7Hcj04q+RiUZPSxYjeRxGvls0bu27acBUzk5PpVeDRopResWYJNmQbDx&#10;/wDqrUufDjReGWuGuJCSpDrnBOT0AqkkKWSRwx3e+SX92sXr7CpaSKcOXYs6Fb2um3Nt5m54pMlY&#10;1+XPHHP1rSj1tkiNsIBGkrt5j9cgfw+wrMtrRBcXM+tXTNOsY8pAMBR6CrX9oaa+m/Z0ZXjUNhT1&#10;LHrSvYyla/vMmtTBqWoX0NpD5kMNuqyyr0y3865e68O6Td2dzp8CtEsRLuSnRjWpouotY6olrFan&#10;7FHE0l1KG2iQjkBfXArWl1DSryZorUKry4cM38K991VzWKVTle54V4l0DQfDtxLIlxNJ50fKoM7W&#10;HXnsa3PDfhO71PR01q9n8y1miwkKyYEfoG962PEPhoahe39xCsfksCI1k5x6kVm6CLvToYtB+1rJ&#10;bzR5iCnncT3rOdTQqb0vuy/4VgsdKWezupPOeQqsMyg8r3FWrzW4tLa5itHSWETYiiVcNjvg9+a5&#10;C+v9RtPEz6Vf+XA0BLIzcAYHWuluWhElrcQ2q3U7qEDEYAGMls+tck9/eOdtt+8zqLK5vNb0e1vr&#10;OYoPMKopxuJH3lPtUUXiCyL39rd6Xu3ssDTSqQAO5U/0rK0GSfS9PfzVjRJZTIoDZ6+v41p22vaF&#10;a6ha22rJI8buWeMLkscdvTFJI057SNaDRLWJEt9DBd3haURg4wO+PwrjE1K7/wCEijW4jSOG0k5W&#10;R+WHoa6Ob7VBJZ6lZzwR2izl8iXEiDv06A+lZc9ra6tFqVosu15ZSBcYyQx54J60K19R1Gvtbkpl&#10;tYrvznUzW0koaMxtlmY9z6DNaGpAOjRyLvDLuK57VjeHp9Ns7aSLU2jWSMlWd225x0I9a2rF2uLB&#10;pHRxHKhOGXHyj0PpilbUw0TMrSbvQrXw/ey/aZEuY5F8q3RgEcZ5OakWK8k1a2vo4kSDZ8xHRy3r&#10;UB0myQNqVssI+bCxFgflPoBVm6v7yKNYIUaKIYZ5NudoHTAq1qdMkt9zh/i5bhFlmhjH2uWQcvyr&#10;BenH9KreHtM+z6Vb3Ti5jimUNNGnXd36dK9G1ZJvLt/s9rHcsX585ANpxk0/w9oqkyzLcSGHfvlg&#10;2YXd3H0rshdx5WRFJx2OQ03W47uQ7rHyzG4jUyJ8zE9BXYnSWuLm1tbeFfLC7mULj/PNbFnb+HUl&#10;N7cWUC+W52LjPPuP61pS6/o9rMbhGRpTj5FGdijsKvkh0FKdKOxyPifwzHqEVrpd9Ctx5TltgTGC&#10;R/SsXR/g/wCHjZz3d0ZIZlmJSEjcQmePxNempqdnqBluDuidkLIz8Z47VlxJbMxkurxpDt3IFPCj&#10;PNdVObgvdZVPF8itE2vB+l6Hp8BNvaxBtmyNimGA71PE/wBhsZGmmEW/O0Agnr19q5+61yxltrqS&#10;01NIvIwiDgHpzXn0PxEEeoTwahC0wQ/u2XpjuTUTnJnPUxM6j3ues2+qWKMYGcKM8yN0LfX1rM1/&#10;UbTzxqS+UWtCdxB4xjj9a8w1Hxqt5bvFazhFMmXXbz/vVk614mgudO/s2NpcXBKuNpPPcj2rNObd&#10;jNc89jc1jxZolvrMd1NIZJDMjMV5TmqPia+0KS704afMzXc7tJISdqA5+U15jq2oi2R7V7dXJYGO&#10;TkFQDwam0T7X4i1m3MqM4V1GyMYyvciumFOW7NI0pcyVz6D8GQzRzWmpH95dlWEm47kde1QajrV1&#10;pepSaTNbqwdjLKyjOATwoqC51G30WCG40a+MjCAxeUe3HJI71U8Eatq161yn9iy3VxcYdHJB6dD7&#10;Cs2Xe8rLY2J7W88QY/s3KAsp3EYAFauh2ayaZcaPql9FKxkDK46ADoCfrXPX6+KbezeZJIreJZMS&#10;oDgpz0rM8L+IJbPVb0yeZJKY23NgFG57emKyb5ROfLdI7fWLyezUafBGd0gXy2wAu0D1+tZxvkls&#10;7q2vdqiRRvPZjXL3GvX09zbJcsrpBnkcllzUviHWtNhktGaF5VZj5UTHBJ6HOKzcm3cIptczMC88&#10;ACe7F5ZzqokOQwX7oJ713Q8MDTdOtoTci6t1woZCMkDnr9aTR9a/tVfsMdp5LxryO+ewrptNh03T&#10;8Q3RiNy3zSZI4A6cV0RrNrU6HX5Y2kcBceF9Q1XXRJprzOXI3yt8oJHbH+c1avvBGoatf2mzTIbW&#10;WAESlWH7xh/F/wDWrqZPGGlWXiB7djH5JGA0fIUgdar2XiNmu5JrOYy722pzxzU/WLdCPrUXpFHi&#10;2sWOu6VqN9axxSKVZjgAgY9a6zwH4gv/ABFpkmkyLDG7xhlD8FHT+79RXqrzWF5OizRQzGeI+a5A&#10;OTntXFbdHs9Vm0+3tGVYpBMZ1XDKccgfWrcoPVLUrmoyW2oy2ttdm0mXfpzwXFhGRLKZNxljPXHv&#10;g11EGj6bp2jaM2JAHuPN2v8AeXA+7n0PWnwXFirWV1Ff+ZBKCsjnJAPb8RVye8gbz4ZGhnEZ/dJ6&#10;r03UOqrESqpKyMq10/7PMkkhl8uWUyRRg/L3596y9Rg1C18RSXjyZa3wzxLwqe31xW3pX2hpfJmk&#10;BMLHDHoMnIx7Vcvpx59zDdrF5nmFZGU9fesHJMOZLVlTUdRjuLOEQ3iiF8FkX7xYD9Koa7ZXGo6Y&#10;1zFGspjQBQWwFzwBmo9a0vS7VPtFuWLIwZHzw+eq0xGmm06BY7gJbsxJA5wR2P0qdmSmt4mbH4XN&#10;3EunXM8Sq8W0sFwgbHQVXuPBsENs1gr/AGwBQE44B7gfQV0Fna/a4SnmMDg7sHnrxWpbNHplrbSz&#10;7IUacqS/ULjqa2jUsjf2zS1MPVPh/FHoVsLN4mnhmXzJF5UIRxUms+BNKmtZLOW8SWaOIEoMDqOT&#10;7100OoRzajNZNMiWtxKio3ReB/Kuc1sG38Z3epecslkTtjXpuA4z9Kr2zYvrMpOxxM3g2TTbZLWz&#10;J+5zKeCB3A/CmW+j/adIvfIkaSS3ZRGHP3k7mvTNZv7WaeOEKeIcLxjLEdPwrnLbQYY5Lq1W5Yp5&#10;f7sqCMtjP5Z4qJS59SVNzZl6PbNY21l/aSDLGRd6dyR8v5VauLD7Q7W824xBd2W/hYHirVzoeoTR&#10;ia3jY+Uv+p7knrj1NSaDb3Frpd1/aTyTXkrmFEf5inHXP0rNw0uVJN+9c888U6Ldmdb7Soogk0gt&#10;5Gc4MZxwfYe9T6He64vh5rfVLMmRAqx3CDaVReufUn9a7u1i0m+urZ5mkV0LK0T55OMBh+PY1Kui&#10;3apLZzBgyJ/rZOAT1ArT3XHYIS92zOI1yH+ybu2+yIJUmh+0XIJ+7zwef4q2tIaa8tFW3u2AnLQy&#10;xbMfJjO4Hv6Vp6lp8AUre5IZDDvYcAgcDir1xbagNGt7uwMc5t3AtmROTwMhvUUKKsNSilcswaWq&#10;+GYwLnDRtuMQbdtwOD9ayrK11mSwH9mymWeG4LSEP95D2xVzwxqUkE97ca1brHk/PHGCAC3G4D69&#10;q6LSJLDSZ7t7FoZQF3bl6+uCOwqk1Hcyc1e8ilbtqNqyOYBb/OG2FflyDyQfWq19pWpa1qUDRxvE&#10;zyvmRRgFsnB+lbY1BdWtZLUMNrO0ikevdRVaw1jUrLfaSRlLu1UG3jfjcP6mkponmjJ3scZpmk6s&#10;usXVzfzNbyQtt2DJ3EV0d/rV/KIJreEoQirKAvJPrTNWi16TVZbu8jFqJSJCR0Ge4FaGkTNKref5&#10;brJJh224J44JFEkU7NJSVjFv9b1S61Wxt38zy2bbz0GOSanmXULG8t9ZuBusxJ5bqhznJ649q2b2&#10;0s5VSGOdYpUcsP7z+oFcutxqX9sXVleRSQxoSYEc8E45P1xUNWCKj9lG3KxkvLh7GcSWq4O4f196&#10;bpyyW063bTK0CqZC0nb2PvXPyX9po989nHOZUvSJGjVvuD09q6mbXdMuNIjiZY4o2Kho89QOpNUn&#10;EV1uRaV4pt7g3MiyGFvKLRoPXtSaVqhhha2uY1AydgLZ3L14qn4jjtI283T44TJuwwQcbexrLum1&#10;WXQxLGscOwlc4yWOOBmps+hOmriddeW8bXkNzcKkiPEqKyjlV6j6VlaxplipnNq6MhbKRkYY59q8&#10;90PWNa0vU0ubq4MkbNl0c524PFegza7/AG0Yp28iPYMqhXbuU+ppS1dpGiqVIpJnF3J1RbuS1ubV&#10;47W4t3twxj4ZwCQx964q10/xF4sig0s3NwIYizxDPyow9M8gV7tDbtdokZ+aKQblQc7PXHeoLDQ9&#10;PRA0WIzDIwaRepU88+1VGEY6pGt4LWSPL/CS3l54YEN4qzy2MzJNAyAsSOm0Ht3xW38PbZdH1MXE&#10;DLbICWMWOVLd8entXRSabBNr63WnRRtA82XiccDHTkevNWvFVja6bBts45DHNIW8pmBKcZwG9/6V&#10;Mot6C9ol73ckuYpm1i8u5o47kvCN7gcFSeh/oa4rWfB0kPiwavptiYIZwBOAwBDe/wDeU/pXZM0l&#10;xolxqFjcMLea2JRGXlcVni+u7bFszrLELZbhNx/1ing49CPSs1Cwo1OR7GZ4+0SKbw5FJdRtHJAM&#10;vHDy2COoxXDeF/Cuoad4lfUrdmNtdRgxyMdxAPUHPT6V6sblvOnnuJgbRRuweGA9PemWUKMtzMsM&#10;hiyZBs5wuOoHY+tVFOKsVCpGMm2inqGixXludGvbViY4xNCwYqr5PG3s2O9Ymt+GQ2sWd5cecGtr&#10;baAp3DevI/OumhupL6azt4ds2xSyyZ5UdefTH8qGkjivBpupuVgYmRZXGMbunzD3raEuUlVmYWva&#10;J/aVpt8PXBMF1CJhC3IT+8o9wc/hVE+HHstPhneFiplEV1EH3gA9GHcV0sSzWEUMluVeGKY7175x&#10;6+9EcN8uqtdxtJdWF+jK56tHg9SPaq9oNSbexV/4RqxuLO6S3toJ7kKv7qU58xW7g+1ZlpHdaSIr&#10;ezsYdHkDAq7NlVOcEH0+tdWliqraXazb4w52yRg5BHqPSp9VLS33kXBguLiCNyykAiRCMj6kUnVC&#10;U7bs5LV/B+p/23DqCrE2HEwmiX+P19CK277Trm/ljn1CyRoNu2ZUIDEY4I9xV/R7pZNIjjs5/JcA&#10;EKTlWGcgqex6irDa/ptrcSwXcmw7AFMoI2n0NP2ugpVlFWPOLq6lnts2pbkcjOARXMNqd5pskr7S&#10;i7cZJ4z7Crupx31h5skDkRBjgBuB+FWhaJqmhrGzxiRhgk/eriTVjOaUmlM4+88dIiiIM0k2cEs2&#10;VGa3NF12Qri4naTevyxxkcfWse48BwrOizXaJ5mcjHSul8NaLa27/Z1uEAUcsU5Y+x9KufsuXQiV&#10;KMX8Reiku9Qt3kkbyY48Iql8FgKdqd5Ba21vEpSYREcIOAT71ja8t5Zu9xmQQIDg5+8KxLDVbjVb&#10;790Ugs7cb5CTgHHb3rH2d9YinGUfQ6rWfFzWriJd3kBRne5yfYVWsvGayWk32hiONqg8tjtj0qpf&#10;GzuoYb5fsxWYYVSeVx1+lczfaxptpPMYtMkjiQbfMaTfz9cVrCCttqRyxsmmbWu6XqGo2cb2yKN/&#10;zBkOT+J/pWbq162laDHZtHEuE+ZlXaSe/wBTUnhnxTcW+hmZ7iV7aZzmPYAF7DnriuP8R366lM7x&#10;ybgCQo9K0pQbdmXCakteh1XgMW/iRHsEuWiljTcIVGFcDqc55NdhbafJfWEtpIzfZrReMkBWPrXi&#10;Wjs1jrNskV/FBMWB3b8Y9jXr+nvJdae93BfPdRjImdyMk+gA4xWk6dnoRCtKEuW4y+ttNuhbWCeZ&#10;CHTCyNzkj+Gr/ijQRpOi219JM8paEFN5ztX0Ga4LU765uL2ysYppLZ0YgS7uQK7vxVBdXVjpdidS&#10;W8SC3UdcZXHOPU1tGlbc2jVnGqkzzDVWmmuDLEC2em7tXU+HJ7RdOdtk81yF58zO0fSr8Oj2MzoL&#10;W3aXK/Nn7qn69605NL3aUYbW3CEDdM69SKipGNrW0NeZTaszk/FGrR3GlLCrL5wXDAdBWJ4cjksd&#10;j3DrHDP8+X7D1ren0WBrSeZpYoVUYC/xsa5rXJ0h0yGzgjUOud/vWapRaskXWjsrk+va0sHmW9jI&#10;Y/MI3srcGuYmspLqQiDdK+3c5HIHrVG/jkUhSDkjJAq1ok18ZPsEBdVk+8i8A+59q3hQUF7pzuTQ&#10;/TtFuLssY2Z/m2hVB/U1ux+Eb6HTpLlY2aJPvP8Aw5rXXVlhEGnx8BFwSi8nH9K9J0m6bXvDdnYL&#10;axW9pbHbhesr92b3pOXLq0L2sI2ujh/hX8P28QSrc3jvHDvxsUfMw9a9X1XQ9O0CKa1sN6JFGMDG&#10;45/xq1pETaOkbQLtLH14rVF39mZGuFiM0nzO78gA9K5alRSdwjPV32MHwbPJ/Z0zSF4Sm4FWbA56&#10;Z9a1tJ1BrhWCqJduSUHGMetLqtgY9t1Yxp5Ugw4xnb71SLS6ZJFHIXeMnO0DaMHr71PImricFa8S&#10;++rXEnmMsByjYVD1YDrUk+ox3tjtmHkO6Hb8/B9qilkt5545ok2bG5CH7w9/Sud8QWrZQ6fHtkbK&#10;hi2FU+x/Gs1CwRjf4Wb+gXlpM4tZljJThGB5x9e1bFnb2axS2rRHymJbn7z/AP1q8OuJNQsdRMxu&#10;C1xEdhIOQcdv/r1654K1s3tjGpxJIYTukdec+w9a15JbmbnOnPllsWE0qGSN7S1CWkbOCC3Vj7Af&#10;1rSvrC2tdNW2QmVh8u5hhmPc/SqOn31okEzpIslyH3cHJUe/vW699by6bJcQwxtKIySzfwGhxZv7&#10;T3jPutCjvNJMMgCg8y+WuFUDoB6msHUtJ1JY4oo5GEDD5PnOCPf1rpdKu5rrR4md0Rcndt/irM17&#10;UooWijLRpanPmSNwuMdM0X1sUqza5WaNlqSxWuyXZKQAGRTwDjvVa5sLG+uotQaJWMJG0ep9a5u5&#10;msltvKjuWgS4X/VKCWc05by60m3WGaMgfexuzgUNExcor3Xc19TiOqaxHHcQ28sYQKo6BD/ePqa1&#10;dONppVjf3DQJLcBStsCOlcZc3F9NINRt1KrtHPQ10mlyLJJbtcSMjMuChG7k0KUka+1krX2PMbmb&#10;UdWv7i01HUBb2WWIeUk8nqqivNvHWieVcq9nDKATxuBBr6bh8N6XDrBuJJX84fMrHBRT7CqPjjwn&#10;a6tasVVdzH52xyfauilX5Xqa03TlJq+583eF/D02syLukjit87CzH7zegFdoPAy6Vpp1OVVlTlYx&#10;nIyPaupj0K102wWOOxRZI3IMiryR7U6CO7uYZbdFWS2GGJ3/AHSeBn0olXcpe7sSlKD20OH8NXGq&#10;zSyIFkES59go9qW71uW3t5yoMkrkAOxJKivRptN1B7MaZZx2lonlnc/GOlQaf4X0afSSy3KPecxv&#10;ISCpI9B2rByg5XkZqFJyu9DyPStQU+I2u5ryVdv35Om//Z+lemeFdfl1CAzCNYoojjcD9765rF1z&#10;4bzwuGt5cxMTiQAkE+3rV2DT4bPwvFaTtHaxpIdznjI9T61rUVNpOJc8Kk+a5Z8WapJearCg4iUB&#10;Xk5wPoaZpOvHT7xLWG5me2XC5UYz681pxaZpttpltdzTSywgBtzfL5hPQY9KxLLWIrqW+i8m3ijg&#10;+4uRkfStFOHs3ZEVVFJHq2kF9UiKOqvEEDxArnd+FWhBZi8XiEPEN7HHQD+VcZ4Y8VXDbYbG4O0p&#10;5JVF++B6V0Mdws14sKwnLrmR/wAa8uU9bDpSk4m2kNjcW9xeTLGflzknkjsAO9cXqWpW63cccEUs&#10;k27oi9F+tdXDJBOpjRsquflJrF1aB182KzhzLINuVGcU4T7lJKasU5NRt2mSNbdGhUgsoPX6mun0&#10;m6jtNs1pCpmkj/gHQkcCuei06C0iRWjO4jDH1NaH2r7LbQrAo8zGGY9B7Cqho7oxqQs0c1deFrvU&#10;ZZrq7nR5g7TFcds559TT4rF30429pG0SnkRkg5966ZbWTa0ltK0l3OMNuPA9/erukwrZXRK7JpBH&#10;n8T3ro9qbOtfc+fvE51MeKEsmUpaI2MD6dq63V5IdK8Kxi2mVJtpcOi43+oGa7XX/DenT3UlxK22&#10;6kGBzXn3jnwzrEdmk9xeS3UcbDaXbJA9B7V0RcKlkW6cZtcjPNpPEMtxcO0aGIBhn5z8wHbFdrBq&#10;h1qxgGj28qvAoe5l8vYIwOuT0rgdW0G8spXVo3QNyuBk81RtP7UTGnNqNxaWbyDzVDEr+OK1lSVr&#10;mE6Ek7n0HY6/pN1o4uIZsOmY3MbggEep961dJkutVtl+yOzK+Bk8L+JrgNP8LQ2sdnZ2N+v2abaz&#10;u3Cs+OhrrtU1WTQtIXTPtEfkmUDyEwNo6bs9a4OVc2hEIWtrc130z7NNItxdrAhUg+Wucnvj/GqV&#10;5pmLJ2g1ASxKCSHk3Nn2x/KqMGsRXUjWce+ZFwS5b5AO1bVpdWI0iRLGCE7M+axHf2pqRvzPqjn5&#10;vDs3ijSoGUrDIh/eHfgqufU+vYVrz6ZrEdjZ2MMyLbICqKqBWwOxPf8AGq2jXP2szQqxdMZKIeCR&#10;0zWho4mjaeO4nWWZm2xx5+4Mcsfan7RrQqMm9OiPP/EGjRRQf2jfSSzGU4QBcKRnHB71Y8ES+W0U&#10;SySpuc5AGQv4d69D1HTbdtLgm1KOJrY/u4AjgAD2Xr+NZc+n29rbx6kiQxRxsRGsbfOwHP4etbRl&#10;GWjKqOLXmbd1YWpgC2TeXbSDM0s0W3fxyB3Jrb3aPJZW1nbwFYvKV5GQdQOvPrXmt/8AEaJp2gju&#10;TeXAOCYT8qr3APr7102hasupWlrHoy+UyNslO7JQHqSaU247IxjUbaT0GadDbwa7G1xcGJjK8ohT&#10;nMfQL+dR/FrUbWHRP7FmkdZZlZtx6YA6LV3UtAurS5m1b93DEqfK7P8AeGeg9a4P9oPUpVk0qG3h&#10;XJjVpJMc7D2H+NDT5kdcKbcro8OtLnV7eaeysWm+xvPvZB0Zvr613/h/wrcSTDXHchUiyFzghj6/&#10;rXXeCdF09pbbSzPbvdygyyNEm7y1Izz6mrS2MUHiC4tbpZxbyLtLYyAo7Ads1vKrZGNRK7cdzHtJ&#10;9Onmi0u0uJdR8r55lKdGP8I9RXU2Go6fod9mNN2phSFiHS2AGfxbtzS2Hh3S4ZG1DSN8KQpvkZTy&#10;B6Z9favNviHNNFfl9PM9rJIWZnJw4X0B/nUq09EYOnp7jPaPD3ixdUilh+zNbXPlb3BlLRkj0z3r&#10;i/HGva3Nd27JFJHZSvgqBgvjjOPrWb+z/rV9JqkgvYTcgQssEhIIUDsR9e5611fi9UvbE21yZIXQ&#10;koyjByx557D0rjScajiyqNJWtJCfC/VRPG8a27ROB+8lc5KnuBWxb2NzcaVe6pJbSWkMt0TG07Z3&#10;KvHT9cVneD9NtoYxHafaY7dApkZ05dvT3H867HUWlu7dkZpAG/gzhWfoAB6VTSiy4WpysjzDxd4U&#10;aO5/tA3kMkLIA46Bsc8D8ayPB+uvbrcf2vZ2dvbK5AQrt2IBw5P9K9C1JX0XWreyvbdpAkSqxdc7&#10;Sec47HmsH4heF5LqRtQs7RGjjTeId2RJgZLP6AeldcLS92RU48+j3EvvEFpNp0ItI8jPyuRxg859&#10;6SKO2vZY5pcJHEQ5BH3j2zXmmia9f2cU2nx28X2maTe12R/qEB+7GvQE+pr0fQLRtS0W6SO6z5gH&#10;mMvzOoHr/wDWrmq0nBmUYST95lw6zBrGr2+kaWsLXPm8kJgj1Oe9P+Ido0eoNbx2bTTiMR+cz4WM&#10;dSPc1SmW18F6eNQ0+Am5wVRicuSev0qfS9evrrSGk1iz+zT5O55BnGfX/GnpHYtvll3Rk6Tfwx6R&#10;FGVljkaRUVyOir0f6Vtw6vJr0giFwS1vwlwBnOOoPvWBdzWsl3FAm9ZJFPlkDK4q5o8rWdlL5M8c&#10;Uc+UcZGTjk4FctRXNkov3kdM1xFJGn2yQXMTkqxYYMcnYGuP17xFD4avEXyYzLK4y5QPtXPT2rpb&#10;PbPPDFLENskXBB5k/wBpveuc+I+maclukItpUmbASaRflT3Pr7VEGr2ZapXVjvJPN1CC1v7OUQos&#10;P2mZyNpLf3fr7Vl29wbi4a/LFZ0OcY5575qv4I1HTpLK50OWSYqyo4bedwOMFvz7dq3NQ024W6C2&#10;cRFoAuGYZ49/ehTXwkxo39TD8Z2msAxf2fhnkQyTOefw9Oag8C31+bW4kvCUjjAiIAKgnPJz39K6&#10;Kxv7i4EovoUlRJfLAUbdwq5fxxDTZ41s4rZMZhUtwT6n+laqaa5WiuSKjrHU2tLu4HRft0qQwIg2&#10;Rpydo6U+912H7ZJDaRRRp5JHyjuev44rjbT7Yuju8TedIhCvxxmrFlZ3MV7DcXiSRkdIsffzU3lY&#10;y9jL5F7UpB5cFxCnkwREbtvA2Ywc+p5rltXsJDeS3UMkqouGXDZYqO5Hoa9C1RLa+kWGOFvI8vay&#10;duByR71y/inQb26VX09nXdHscq3Kxg05a6hFXXKbOlXz3GixTwRYu2jDxk/x9ip9DVDxFOont7eN&#10;E86cPLck9gPf1o0K8FuYdO83fLEwIbHQd6r/ABNtdQubRVsWMTLIFZkHLxHvnt3rGPuy1LhG6sWt&#10;MvtJhthJHtm3j5WDEjOOpJ7CuU8Xacbu0k1CITL+8Bt2WPgsTjg10llb6JbiaG3iW8kRFTAbAUkd&#10;6g1dtRNikKyJHbwgsEC9Ce/4DNdcaiRklZnEiw1KznlksrdnjRdkrnnMh/h46etW7LTrya8O2JLS&#10;SILGY5Dkyv13HP1q7Ya9FoavpWjztNFeOJZPPXLEg57+/wClZs7arqHiaSZpzd+fuYonAGOwFE5J&#10;6IXMm2oo73wy1vZXtwuoTI128aRWsa87mY8vj2xSa3awyXNzqRY3LWUijfJj53bpj1wBXCnVI7W7&#10;XVLi5uYrx8IwK7WRRxtU9xiu7s9MivH81rz9xKBIAz8AEdQPWsr2diOSV7lKDWreO5BnZlcYKiIY&#10;IY9/rWZNp2nxvdz6fZyz3vmF28wltzN6+vrT9P077RqSae4cQJN88+NuVByMGugZrPSoYtUw7l2Z&#10;ooh3UdSTVU3Z7lxj7Nbh4W0e2FhJc3U6QziUFxIwDFyOw6AVp6xrlvoxhtdMijmvZ2DTRkD5iRwT&#10;jtWVcWtvqGi3EQjZI1cSlifnk3DOPoK4y4ttQtr/AO0Sb/LQR70UfvWUn/CulzujOXPPZ6HYweJh&#10;d3dxBqMwWGGPmSP5iWzyo96z7a6sbq5hvIN4MT7o+csTnkVxVtqOnzT3Fi3mrJcTEjg/uQOgH171&#10;1ehXOnw36WaRr5yxhUReq+pPvWEo6iUbbG5rBC2H2n7NJPJIQFXOCCT0FULXw7PPc+Xa3SholyI5&#10;ODk8kZrWia8vJ3dCuBxC5H3SP61nxtcG+nF/PteNdwdG5Lg8/wBKY1ddDjdfutYtb24ihile1MXk&#10;zI/Rj6qe1XNKXULzTTKEAaIBpADgbe2TXX6NqX9raZd2V3DH9rlZohOI8KE7E+/vVK40dtNsEWTF&#10;xuk2gJ93jp9abatsaclO17aleKHUrzSvtelMsb7CMlh2HzCvH7nxBY2VxbXEc0320XPzqo4XB7e+&#10;a9psZvLsbjRlhWKV4i8ZJwFOea8hi8H30ut3kt0IiJjJJBtTJyv90CoSi9zKUFK6RrS6Zp/iy+kv&#10;J9QJmuRwGPzcdqo6tDqmm38GnT6gYrcR/J6EgcLXU+DfB6LGmpafIU1OBSXEuTnPt7Csr4keENSX&#10;ZPbM890twHKgfKF6mslZu1wVK6Ub3Lfgq6hSxtdJvGKzSCT/AFoxufOVx7Vf1htMjtrl/O3vaQjb&#10;IpyzOeCtRahYi/ttNv5IhBPbjfLz8xwM4x2qBdLs7W4ttX85ntLhjLJCy8En7n05rJ26Gbh52Or8&#10;NR2WqeF5DDZS+eHCujHoQMlq5qW6vNL1OU+csdvJIGWNVyFI4LH616D8JWtZ9EudPmSFJY5XLy7v&#10;vDrXP63pFvceJ2uvssXkGMqGZsKADxx3JPNGiQ3GL0uZnimxiv7uxvHlgW3hXLCUdWPTI9M966GC&#10;01J9T0dZULWTRMssgyBtbpx/niq2pW5uE86902Hz2lBgAb7wXsfwr0vSZ4/s1lNIsKhYsRpwQDjp&#10;WlON0VTUIr3zy7Vzaw+LbjS47cSTRlWZskIqdgAK6rw1os1y041G4jQs4kjJGSQvr2q7c6NYXGoT&#10;6lcN+9Y5klQcsOwrF8S6g1loqrZzeWrvw7nsO3sK7KdGIqlSMfh3NqeztGdnQ7m6bnPBFUNW1S6i&#10;0eaDTbFBKPldiM4HrXL3viq4trWO6aKOaQH5dowjetPufiFbyeGWt7JV/tF8r5RXJVf/AK1bcrj0&#10;OZ1H9pFvwzp/9qWrtf3Hlgt8o24LGuduriz0rxRtguA03KhSMj6VlxePdQ0xFhmUZGcHHz/gPSuZ&#10;n1tJLv7VIrNucbAOrH1NEIuW6Bzbla1kdNqGsT2tzd3c7OVTPlkNhFfOMAdMe9Xp/EFzqGn2llp1&#10;nJFIIx5rscgjrjNYXjG+S60aCO3gFvG4XczDGT7D0rS8D3DW4g08wtJJI+75hhgo6Z/Om7RVyoQj&#10;M42PXtSRJdFNqpUuX85VzITnofate38P58PXd/NBN9uDKEjPAKn+LNd1p8Hhy21eRL2GOTEgYyqM&#10;hG7qR6VtaprFnrljc7YrW3t41whGBvA96HXgktDS9GHw7nl3hfwNq+uXkFu8axQuNzTE8Io7mt3w&#10;p4ch0XWrbUL2UMWgmS2jkjzHKNpz9GxzVq98S2+i6UqWc5+0zNsjt423Px3/AN2qpPirXrGOCz0g&#10;WxtGyku4n5mGDx2+lVCUmilWlL3aa07nP/2Ba67NLrl9JBa6eUMUYfg4U84H86do/h5pvs15oMNw&#10;jLJt3vxGoHT6jvWD8R7HWLG2022uEcQLuL7ejtu+b8OtUNM8Ya41xBpNleSRwxbVEZUAlQela2nb&#10;QXNVTsey6nb6bNCbwwxvceRsQ27EiQjqRnpk1x9vrmr+GdZE1rmaVkB8vcR5Q9j647dK7m6aBPBM&#10;Rd4HvI4zJcCNvmA7ZHauVW7g1J0uf7NmtmZBHL5h/wBYvse3auZSV3cTs20VvFmsanqtit7bq6SS&#10;gtdfO2AewPbNcpZXWo29guqR3UrTSF4hwMEdDuzx3r0me30nS5F0xvMghuE3COXggnviqs+h291p&#10;EOm2d1apEjkyLt3ZGc4x71m5RvYmEKS0Rzvh6/fTLnTNTvrR55bKP54N4IfJ/KqniHVLW/8AEI1X&#10;S43iillXEc33Iz3CnvisvXNIvbW7ksGuHjCAlEC9Ofu+1Y+prrEmhW+m4dba1me4XYnzfN1yfTiu&#10;iGHujf2c7XWx6xoGvadp880McrJd+WXeRjkcc4GPWqtnqF94k1b7fLC8MCgiMBsZ98/0rzzRbfV9&#10;PW21SBn3OSF5+b3BFdP4Jnvre5uZdQuFgZ/3nkyP83r8oqZU+VM55U25OUtSDVbPVv8AhIoRPG8U&#10;WSrbAecnqa9K8JaCYNEMrzSCXzv9X1yD/Fmudl1m51K2eaCyknmT+FRwo9T7UzTvE+seUUkWJEhO&#10;1fl52jk1k3dbGinaHuxPT4NL/s7TLhlHmsWV1lDfxk/dI+lUpNLi1S6Z9whZVG+QHGT0K8VmXPi9&#10;ZPC0c/lpDvJQCM7lc4PzexrjY/GeoWfhxrJogzLPuWcH5ip7GsnU00Rj7WXM2kdlc/uZGjtxGfNY&#10;QNBCflQjof61zeqXl6lshsYp/wB3Id5Azux1/CqOieLYn1ZjGrBGb5nY8K2OK6aPU2hV3txCMRkK&#10;CM7pD0J9R7VnzX3RVuskVrfxa0A+1plpFxFIh7jHX/69Xr2+vLrTpbmFlyEy23tk8GvKdSn1a2vp&#10;EjV2ulmYzBY8IB6jH416L4XvYpY5bR4bmK6kVTJHIuMLj5cex61o6fLG43R05rEen63HHb2kd5J5&#10;032hWaJucdicdq6a+02S21J7WxuEeGYiVQv3c4zgCubl0aOO9fUYpFaS3HmGMpnof171e0fUpl1i&#10;EndEyo0kGR0J7/QDNNI0skvdI08VW0OrNa2qFHeQI5xxuHWruoRyavHcSTXsj+XJuaJRwBj+QrD0&#10;/wANvfQ67eHYktujSxIw/wBZ6nNaGpXFzZWtlb/YWti9qFuSDxvA7/Wh07aoHSUbPdkOrR6lFYRT&#10;NJ9nTAMbZ4x/+qrGm3n2vRGvJx5nkMAI93LDvVPS1W+nEGtLO0Uo2xGP7vTvVvR203Q/E1n5ka3d&#10;r+8jmQ8gDtilayKcYx33NiTU9L1DV4ryPdFCsKK69SMHn/Clh1+MNNI0Y2FiqY6qmeKy47e0jZra&#10;ykQIBJKGJ529cVMlvpfkWsxYyvMiswzjBPaouZadzWvtVN0dOa2Dl3zIhQkEEcDIFaE8m0O1x8l1&#10;k7pGX7oA6kevWuf0nUW0u4t2jkWCaOeUCUplVUn5V+tWrS+S98y5nvPm3bmZjkt61pzWSE2lohJd&#10;S0mGATzTIL22uAEA6SKRkZHapL/xAmuR3W+WGNo7iKNlLYyCuQR7VVt/D1nq2qTrabHGS5Zx9/C9&#10;65XxFp1xb2n2m3hMqLIN7xN1UHihjcG7anTavqF1Jq0C29ufKtW8ya3kH3s/ez+VYuo+N1lQ2mng&#10;wo7sqKRjH+TWjpet6e19a3d3IziaPyZWJwWQ+vuOlM+JGk6DBpS/2fHH9oZh5JTsD0/Gqg03qROM&#10;LJSZl+GNW1SC+nbUIRMH3QOHboRz370zxjrktncPqVhbGFbn73+7jBHFM8IeGpdX0aS41K4KzCQl&#10;S7cbhxz6GrtsltZpFbarCJ7aOfbJvbIC+x71c3EqVKN0pMw4fE+oWVxDbhisc2JQw6qewBrodP1a&#10;TU4k1GXUFV45CELHPzZ7msrxJpektdSNYsslh5gEEinJ2kcfzrkpZJNKnuIoJmxO4jUD7oOcc1nK&#10;F17o4qN/dPZdc8UmW6nXUvLSR4Ejtwr5HA6+9VbHUxDpzRby8+f3fHUe59K8dht9Xku5PtKSIttJ&#10;tbOfl5/rXoGlaxZTq7yExFIwu3HTH+NRKMo7i9k4q7Olhml8/wC1TMGIPzcdDWndahp95Moltyx2&#10;DJOfvH096437XqUSG5t8PAjAsSOTnoK6fQNk1ssxiby5CeR6jrinFsajoZUPh+1/tCS9uZxK8jFA&#10;jcBfQVeuLJFspoEgXeVK7iMlRntWnrlqdPaVdvmiTDhAfuHGQaxnnF5ctJI0ipb24BVP4nPNaN6h&#10;ztrlIdI0y9sY2W7nDRxlU3E7gAemMdQK3bePSHZxJeN8pBaIHOT0OPeuY1LUdQtxbmApHvVVUt93&#10;6UyT7Su5mVElSTdleQ3HSpbaKcpW7GxqOnabqUF3Z2UZij8wnzHHz4HauRj0zUrO6Vo2zbhjtYN1&#10;A68V0mjXuWeRlH7xCpyeFJ4rU0+FEf7PMsc6spRMn7rEdablfccZfzGj4Z1SxGlu0auLwpsXb/Fn&#10;g1QltZrO3mkdpHR+ZGB+6M+lU7KK1jt4rcBjLASrbWxux396hn15LadrOVsqV3Kcc89QalNhKSb0&#10;Vzchgt9NtrmMS5YJ5gMfzZJ5FZGqXtwbCSSRQ0RyYztztOKt6Q0djHYfatwS6QsrNyGXPNWrrV7K&#10;2S6tQkUoGWVCOH9/yqlJEztf3jB8O2+uCytriZVEDAsyof73fHpik1e3a7Elr5DwOkoWOTqNmOo/&#10;GpbpnkuQ2mybEO3cjMVxntiotZl1ZvCv2JYsXu5irAc7c9B68VT1Rb973kie5jtV0VVa7VmaQLjq&#10;W71j2F5quj3UF0xAhLkGMnhkPBFUNNvI7byW1SOVysW5WU8Ke+a072603UrqG2O6NcDJJxkHpg+t&#10;Ra24NNS94NSs7iS/k17Q5wY4wN8QfawHb8ay18Ra4tzcS+Qlzsj2vCwyu36HpUeuRagl8um2jNaq&#10;jBZXHDEDpx0NR6LHdWf2+31GAX7SkNHMkoSRPQ47j2pqzIjG7Lh8RfaPLW2Vokl2ny9pIUZ+ZGHt&#10;1BHauksL5YZZo4Z8GBhvUn5WB71yNxDfLDbG2jaMlmkVwNoUjuD/ADFNto73UdClaZ7iHVo2Z0kV&#10;OZVHt9OtChctQklodnqN20NiHsbv7PG0mAyqcb/TnocVys+i+I7jWZdajvQUXnCkgYxz9O+frWm6&#10;XP8AwjVgkN1FPIl1G7opx5ySDCv7EEYPpVRfF95pd/M0wd1hfMiTKQWhJ27T2P1obsSuWMrtXJNK&#10;tbaO7W1bUJbeGXLPHjaUPYA/1pfGlvKNElM1wJZ4I+CB80kY7j1xSjUbN9kmop5cUhPlsRkIp+6c&#10;jtitXxDHB/YNoyTQEwyEBlbO9AOoP0NTF6l1bOHmf//ZUEsDBBQABgAIAAAAIQAhMmtl3QAAAAUB&#10;AAAPAAAAZHJzL2Rvd25yZXYueG1sTI9Ba8JAEIXvhf6HZQq91U0sphKzERHbkwjVQvE2ZsckmJ0N&#10;2TWJ/95tL+1l4PEe732TLUfTiJ46V1tWEE8iEMSF1TWXCr4O7y9zEM4ja2wsk4IbOVjmjw8ZptoO&#10;/En93pcilLBLUUHlfZtK6YqKDLqJbYmDd7adQR9kV0rd4RDKTSOnUZRIgzWHhQpbWldUXPZXo+Bj&#10;wGH1Gm/67eW8vh0Ps933Nialnp/G1QKEp9H/heEHP6BDHphO9sraiUZBeMT/3uDNZ0kC4qQgeYsj&#10;kHkm/9PndwAAAP//AwBQSwMEFAAGAAgAAAAhAFwqeJEBAQAA7wEAABkAAABkcnMvX3JlbHMvZTJv&#10;RG9jLnhtbC5yZWxzrNHPSgMxEAbwu+A7hNx3Z9ODFGm2FxV68CL1AYZkNps2/0hSbd/eVKhYKHjx&#10;mIT5fd+Q1froHfugXGwMkot+4IyCitoGI/n79qVbclYqBo0uBpL8RIWvx/u71Rs5rG2ozDYV1pRQ&#10;JJ9rTY8ARc3ksfQxUWgvU8weaztmAwnVHg3BYhgeIP82+Hhlso2WPG/0grPtKbXkv+04TVbRU1QH&#10;T6HeiIC5SdnZsG8oZkP1h1UOS7VKU822Hkqvoj8DSxACxACf1ukOg/XoSmdDV2fqJktOw0V6jbqV&#10;fD5WygEdh9vbiP/cprUxdMmX3JO2CN+Xot8lc+4AV980fgEAAP//AwBQSwECLQAUAAYACAAAACEA&#10;2vY9+w0BAAAUAgAAEwAAAAAAAAAAAAAAAAAAAAAAW0NvbnRlbnRfVHlwZXNdLnhtbFBLAQItABQA&#10;BgAIAAAAIQA4/SH/1gAAAJQBAAALAAAAAAAAAAAAAAAAAD4BAABfcmVscy8ucmVsc1BLAQItABQA&#10;BgAIAAAAIQBML/XUfQMAABUIAAAOAAAAAAAAAAAAAAAAAD0CAABkcnMvZTJvRG9jLnhtbFBLAQIt&#10;AAoAAAAAAAAAIQC2Rt0F+6gHAPuoBwAUAAAAAAAAAAAAAAAAAOYFAABkcnMvbWVkaWEvaW1hZ2Ux&#10;LmpwZ1BLAQItABQABgAIAAAAIQAhMmtl3QAAAAUBAAAPAAAAAAAAAAAAAAAAABOvBwBkcnMvZG93&#10;bnJldi54bWxQSwECLQAUAAYACAAAACEAXCp4kQEBAADvAQAAGQAAAAAAAAAAAAAAAAAdsAcAZHJz&#10;L19yZWxzL2Uyb0RvYy54bWwucmVsc1BLBQYAAAAABgAGAHwBAABVsQcAAAA=&#10;">
+              <v:group w14:anchorId="33451930" id="Group 3" o:spid="_x0000_s1026" style="width:428.3pt;height:335.5pt;mso-position-horizontal-relative:char;mso-position-vertical-relative:line" coordsize="57277,45269" o:gfxdata="UEsDBBQABgAIAAAAIQArENvACgEAABQCAAATAAAAW0NvbnRlbnRfVHlwZXNdLnhtbJSRzU7DMBCE&#10;70i8g+UrShx6QAg16YGUIyBUHmBlbxKX+EdeE9q3x07ppSJIHO3dmW/GXm8OZmQTBtLO1vy2rDhD&#10;K53Stq/5++6puOeMIlgFo7NY8yMS3zTXV+vd0SOxpLZU8yFG/yAEyQENUOk82jTpXDAQ0zH0woP8&#10;gB7FqqruhHQ2oo1FzB68WbfYwecY2faQrk9JAo7E2eNpMbNqDt6PWkJMScVk1QWl+CGUSTnv0KA9&#10;3aQYXPxKyJNlwLJu7/sLnTa52d5jn1Ev6TWDVsheIcRnMCm5UIEErlzrZPk3NvcyVLiu0xLLNtB2&#10;Vp1rLHkr92UDTv81b5PsDaezu5j/tPkGAAD//wMAUEsDBBQABgAIAAAAIQA4/SH/1gAAAJQBAAAL&#10;AAAAX3JlbHMvLnJlbHOkkMFqwzAMhu+DvYPRfXGawxijTi+j0GvpHsDYimMaW0Yy2fr2M4PBMnrb&#10;Ub/Q94l/f/hMi1qRJVI2sOt6UJgd+ZiDgffL8ekFlFSbvV0oo4EbChzGx4f9GRdb25HMsYhqlCwG&#10;5lrLq9biZkxWOiqY22YiTra2kYMu1l1tQD30/bPm3wwYN0x18gb45AdQl1tp5j/sFB2T0FQ7R0nT&#10;NEV3j6o9feQzro1iOWA14Fm+Q8a1a8+Bvu/d/dMb2JY5uiPbhG/ktn4cqGU/er3pcvwCAAD//wMA&#10;UEsDBBQABgAIAAAAIQATYyMY6QMAAOwIAAAOAAAAZHJzL2Uyb0RvYy54bWycVm1v4zYM/j5g/0Hw&#10;99QvdeLGaHrIJW1xQHEXrB36WZHlWDhZ0iSlSW/bfx8p20nTFlt3H+qS1AvJhw+pXH7at5I8ceuE&#10;VrMoPUsiwhXTlVCbWfT7w83oIiLOU1VRqRWfRc/cRZ+ufv3lcmdKnulGy4pbApcoV+7MLGq8N2Uc&#10;O9bwlrozbbiCxVrblnpQ7SauLN3B7a2MsySZxDttK2M1486BddktRlfh/rrmzH+ra8c9kbMIYvPh&#10;a8N3jd/46pKWG0tNI1gfBv2JKFoqFDg9XLWknpKtFW+uagWz2unanzHdxrquBeMhB8gmTV5lc2v1&#10;1oRcNuVuYw4wAbSvcPrpa9nXp5UloppF5xFRtIUSBa/kHKHZmU0JO26tuTcr2xs2nYbZ7mvb4n/I&#10;g+wDqM8HUPneEwbGcX4+zSaTiDBYy7NJMk0nHeysgdq8Ocea6+FkkRVFAlULJ8fZZJqO8WQ8OI4x&#10;vkM4RrAS/nqUQHqD0n+zCU75reVRf0n7oTtaar9vzQgKaqgXayGFfw7khNJhUOppJdjKdsoR8HQA&#10;HFbRKQFDxR0Ddj4KWRGqREulI0IR33BSCw7Gv8hCUuchzSX3VvitQ0TQC17cuaEIw51m3x1RetFQ&#10;teFzZ6AVoEEDfqfbY1RPYlxLYW6ElFhalHs0ILBXtHsH0I7SS822LVe+61HLJQCjlWuEcRGxJW/X&#10;HChnv1SQM4P54IF3xgrlQxMBde6cR+9IotBGf2YX8ySZZp9Hi3GyGOVJcT2aT/NiVCTXRZ7kF+ki&#10;XfyNp9O83DoO6VO5NKIPHaxvgn+3Z/rp0nVj6GryRMPs6IgHAQUCDiECFxEhjNV5yz1rUKwBvN8A&#10;8O7MYSEgfQQXcXfQV3jiQ5100g/ZdFwUp/0AhbfO33LdEhQAYIghIEqfANAummELpHEMIIigYsvD&#10;IHZDyUH7GG44ht8bYfcNNRxCwGuP1M8G6j9ggT/rPcmQmP0mnDXE78HcExbt/wpUfgSj40wYPC/h&#10;ys7TNA/j/jA9/idaUGAtRTX0BcK4kLZjx64Rnvej6WSXVFhcpfFUBz9aYG4NCaHk9+t9n/1aV8+Q&#10;vNVQPBh8zrAbAY7uoOVX1MLLBEZ4bf03+NRS72aR7qWINNr+eM+O+6GIsBqRHbx0s8j9saU45OQX&#10;BeWdpjkgQ3xQ8nGRgWJfrqxfrqhtu9DQENC4EF0Qcb+Xg1hb3T4CG+boFZaoYuB7FvlBXHjQYAEe&#10;dcbn8yB3s/NO3RuYuGmgLAL8sH+k1vRk9sCVr3ogFC1fcbrb28E933pdi0B4BLhDtccdyB2k8KSC&#10;dPJmv9TDruOPlKt/AAAA//8DAFBLAwQUAAYACAAAACEAN53BGLoAAAAhAQAAGQAAAGRycy9fcmVs&#10;cy9lMm9Eb2MueG1sLnJlbHOEj8sKwjAQRfeC/xBmb9O6EJGmbkRwK/UDhmSaRpsHSRT79wbcKAgu&#10;517uOUy7f9qJPSgm452ApqqBkZNeGacFXPrjagssZXQKJ+9IwEwJ9t1y0Z5pwlxGaTQhsUJxScCY&#10;c9hxnuRIFlPlA7nSDD5azOWMmgeUN9TE13W94fGTAd0Xk52UgHhSDbB+DsX8n+2HwUg6eHm35PIP&#10;BTe2uAsQo6YswJIy+A6b6ho08K7lX491LwAAAP//AwBQSwMEFAAGAAgAAAAhACEya2XdAAAABQEA&#10;AA8AAABkcnMvZG93bnJldi54bWxMj0FrwkAQhe+F/odlCr3VTSymErMREduTCNVC8TZmxySYnQ3Z&#10;NYn/3m0v7WXg8R7vfZMtR9OInjpXW1YQTyIQxIXVNZcKvg7vL3MQziNrbCyTghs5WOaPDxmm2g78&#10;Sf3elyKUsEtRQeV9m0rpiooMuoltiYN3tp1BH2RXSt3hEMpNI6dRlEiDNYeFCltaV1Rc9lej4GPA&#10;YfUab/rt5by+HQ+z3fc2JqWen8bVAoSn0f+F4Qc/oEMemE72ytqJRkF4xP/e4M1nSQLipCB5iyOQ&#10;eSb/0+d3AAAA//8DAFBLAwQKAAAAAAAAACEAtkbdBfuoBwD7qAcAFAAAAGRycy9tZWRpYS9pbWFn&#10;ZTEuanBn/9j/4AAQSkZJRgABAQAAAQABAAD/2wBDAAUDBAQEAwUEBAQFBQUGBwwIBwcHBw8LCwkM&#10;EQ8SEhEPERETFhwXExQaFRERGCEYGh0dHx8fExciJCIeJBweHx7/2wBDAQUFBQcGBw4ICA4eFBEU&#10;Hh4eHh4eHh4eHh4eHh4eHh4eHh4eHh4eHh4eHh4eHh4eHh4eHh4eHh4eHh4eHh4eHh7/wAARCASw&#10;BkADASIAAhEBAxEB/8QAHwAAAQUBAQEBAQEAAAAAAAAAAAECAwQFBgcICQoL/8QAtRAAAgEDAwIE&#10;AwUFBAQAAAF9AQIDAAQRBRIhMUEGE1FhByJxFDKBkaEII0KxwRVS0fAkM2JyggkKFhcYGRolJico&#10;KSo0NTY3ODk6Q0RFRkdISUpTVFVWV1hZWmNkZWZnaGlqc3R1dnd4eXqDhIWGh4iJipKTlJWWl5iZ&#10;mqKjpKWmp6ipqrKztLW2t7i5usLDxMXGx8jJytLT1NXW19jZ2uHi4+Tl5ufo6erx8vP09fb3+Pn6&#10;/8QAHwEAAwEBAQEBAQEBAQAAAAAAAAECAwQFBgcICQoL/8QAtREAAgECBAQDBAcFBAQAAQJ3AAEC&#10;AxEEBSExBhJBUQdhcRMiMoEIFEKRobHBCSMzUvAVYnLRChYkNOEl8RcYGRomJygpKjU2Nzg5OkNE&#10;RUZHSElKU1RVVldYWVpjZGVmZ2hpanN0dXZ3eHl6goOEhYaHiImKkpOUlZaXmJmaoqOkpaanqKmq&#10;srO0tba3uLm6wsPExcbHyMnK0tPU1dbX2Nna4uPk5ebn6Onq8vP09fb3+Pn6/9oADAMBAAIRAxEA&#10;PwDn9c0cL9rk2KI2VttZHhe/u7VIoVzhWGQTkmvQbsRXNmz7Vddp/M159c2EkF41xbkIQTx6ivMU&#10;faRsa1Y8y5kelaZqEF80/l9VT5l9OO1c/wCN2U2UO5iSex6rXPadql3pqfaBnf0ei91E6lFLu2q+&#10;0lQT1PtUUaDjMujK25iTFsEdfp2qaHb5ar19QOtQQq5h3SKQcce9aFjH5cSSFQWPT3rvbsZu7Y3U&#10;PDNnqFsqeSiTP3FcBqHhS4sbh0h3Bs8A+leq2ctwk6yQpznpjNXm0O4uboXqkEN95e1J1ktzOSjb&#10;Xc8OsLW8h1FJJ422Alc44r17w8oS0RlXDFRntmt8+F7KTTGWa0AfcGypwc1PZ6T5cKBVAA689BXJ&#10;iJKVmjnjGbmmUbdrqeVfLGBnjiriRtDevI6Oc45qwxjtZ/LB2ketajwxzQeYApJ6ZrkW9j0LPqUY&#10;90iAjr2qcQ4XDfgaht0k3bhwM+vatJgkg2njI6Zpv3SrXZSKeW4O5iPT0qK+mMPlsuc9DxWgQnmB&#10;HXAx2PSqOqrFtccsqgEDPIqk0xu/Qv6feKLdpmbA56mrT/dSaPhcda5RLjfCY4iQD09K6nSmZbBY&#10;pGDcY6VLdhc3QWQm6UugXKjms+dPlLdwela1nC0FvcSbhtJqmFDSgMeOvJqXIhy6lW2aYSIzBgOo&#10;7VsW19i6jjY45GM/xVBLt8srnDduORT7W1lF4jSqNg6DHely3MlJmB8TdabTr6KMxn94vr3rDsLj&#10;z4QXGM9c12/ijwx/byCTzFLAcA+tUNG8G3McLrNgkcCu6lUUYpMurVd1ZHM3277HKY8E7eDXh/iS&#10;S4XUnkbPDEAntX063hlRAwd9rnjkdK5y6+Gem3l2v28hgxzuTg10RxMYozqVZqFkjyvwBeTzE53E&#10;euPSvVdPeZ4V2nOOK6PQPBXh3SF8m3hOG7vyTW4mgabuEaqwTtivPqVlKVzGh7W95I5TT7iSKWT5&#10;uOn0rQs79mJVmwf5ir7+F5IXmIZZY3Hy+orjbG0v7fV5YJC4Veeeh5ppc0bo6/aWWp32nXPyfN36&#10;0zUNPtZG8xU2O3OVqrZ7ntVODuA5q0hkj5UF/bPasb2ZatJGfcWxi3FmGwtwKzCph1R5GiDL/CcZ&#10;4rpTLDNG8V0vlg8Diqkdj5M3zOsiH3zxXoUpRcLMynF9B+k6hG8ezG3Na8e2e3BABx1+tZi6ZbnE&#10;kLYJPrVi1WS3uCpyR6npXFVpqL91l0pt6NGlGu4L2INVp75Ib8IzZ3dB6VNDMpPbI9ay/EOnyzTJ&#10;f2+WMeSQvWs6aUnZlTXKrm3NMs8Q2nJ61Vs7hWcRSJg+1UtJuA+GkOCBjGat2bRJO+QCN3ynOaTj&#10;bQUZcxdPEhVGzilJljZSynbTomj37jznvV2T5o/lAwKlPU0SIC7cFCandwy89arB41JLHFWECMnv&#10;7VXKNXMrXND03U4SJ4kVzwWxnP1rnn8KC3VUh2iPsB0xXWzo24uvOKN26AHuR0NS7pmcqMZO/U52&#10;Lw7bvAPlj3kc5HWqk2jSWp+aNQvqp6100cah/Snzxx3KGCQgEjg+lUpyTD2MWeRaun9m6qG84pG7&#10;fKT6Vq2Wq2xX99IdgGcmsH4yaLqsMsBi3NHvO1l6iuV0+5urO0+z3EbZYd+9ehGMaiuReNN8rO9h&#10;1u1m1LZD86g5JHQV3FldM1iu5eWGRXl3hnTjb2Ulw0ZJc56ZOM13VneeWsSbSMLnBrCorExmpu9j&#10;VDNC+87lyep71Zkk3Y29wKrtcLNFgqGGOc9qktVwgZm49a5+pvGNth6vJG4INXIJfMYkZyPWqgcM&#10;ccAetPQ7ckc+9Q9ylculg/ykZNYXiuGGzEdyFJcMMACteBtz7t3SptQhjvIRGyBsdqcJ2kS9bnAr&#10;L/ae5kUM6H5vUfSrKv8AbP8AR5rq5ROm1mOD+Brbt7SOxuXdIVCsMMMVBqbafGpmGEyOQa7qdW0j&#10;NKcjlbixh0mTz7eQFcnvzVXRPEV1c6pPDJj5eUb1HpV+58uZHMOGjzx7VhWcc1pdzzRwk/Ljb9PS&#10;tKlNSTY5e4lY6u71TaFDONx5NbsMkN7p6hlxkdQelcakMdxZpeOwA44bjH1rZsL4W9n/AAkY7HtX&#10;K1ZGibk/Igv5h9p8kkYTpWfrkM815ZNBMyxP97HGCKo3lyTczPkktkisT+3J47xYZAzorZGahNvY&#10;Ta1uz0UQbYlctu9c/wA60YZlx5ZAOO9cbB4kQAJuyuO5rZsLz7Rtkibn69qTuhtW1RsSwr5gdWwD&#10;29KS8vUtYz9O9LO2y3DgbuM8Vh+KJlbTy0e5s8LtHNbQVyFbc2dF1KKSfdIv0I7in6t5TXBuoWKv&#10;029jmuZ8LXEjgqyOEAwdw5FdHNAzJhGJGOtaJ8rsQpqS0OQ8ViQOjR5EbHDY7D61x2u6aqvuVgR2&#10;J7mvQtdtpjpMqr8zx5K4HNefzzSXFoY48kjjB65FbxSbFKV1qc59iCzbhjI7Vmaokn2r9zCcjg8V&#10;0lpbSyzqzBmlHX2ral0tJ9ojt1DEDt/OunRLQ5m20YWlRTfZ1LOQpGTxXTaXfT2ug3eI8qiFy23n&#10;FJYaSUBSRvlDd/T1FdhrWn2q+FRZW5BupFIbZwQuK4rpyHGUuY8h1rV59S8PoTANwbhwecA1u/C+&#10;8hW6EakJOvUHvWz8LvBFzfWF5Z3BAjBO0MvI9KlHgDVNN1YyWaoNh4Oea0qzU4e6ZfWbyUmj0D7Z&#10;GyBl4JHIxx+FTQXiAAsAefXrXMWX25ZRHcIVK8cdjWpEGjcCQfLXnOnLselGtF7HQC5WePaoYZHe&#10;h18qFnVuQKh0plmdUU/j6Ve162ZLE7cBhz14NPkvYfNqc/LMsWbhu3OKFuUuDuDgt1GKq38E0mkT&#10;BT+8AyoB6n0rnNFnu0QCXIK5yD2rspw92xjzx5jr7mYNGqhs7etUzfx+Z5e8g9uKyX1CXeAV4PcV&#10;S1WdrOMXEqkK33Tjgmole5d09jrLyY2OmPcY80DkFeua8Y8aeKNRe1eONvmdzuPTArs9M8SPcxS2&#10;bSfu2BHt/wDrrk9fjsVE0OELsPkyepqoQt7zHOTjG0DiLKbWbyX92zSDPAJ4roLI6rHPDKyuvlkA&#10;qOP/ANdbPw9svs8TRyR/PvOOOma6u/08JIqwwhnPHTk1dR+RzKpNq9zptBluBZwbnOCo4J4FddbM&#10;81syjriuT0+3mW2jGwqxH3P61vabdNbsFlU/NxXBWi7o6KNS+7Gm5fT4y0zEKp6HnH0rTttTtbm2&#10;Ei5IbuR0p9/Y2urWDRggSY45riHeeyv1sWzt3Y3Dj861teNjRvlfvbHYy2un3R8yUDcOhHpSppai&#10;LFvJxjvWVaybQMd+/UE1r2d8qgKSBxis1FrYXs4t3KOqaWLmxaC5TI9+lc5PoMVqoeNflA7Gu9E8&#10;cqsny1h6jFIC6J9zB7VWvUzlBJ3ZxWt6tBpdvE8khKuvHqG9K5yfxfHJKCuBj36il8b+H7+8L7t+&#10;3GVrhLfSr1pwoWQlOGz2FdEIxau2Q8VGOljs7rxAtzIksYKEDlCetT6fqT+cGjdtmckHtVPw9oJu&#10;MpKMHHHNalvov2dpMnHPArGco7DVRyd7HU2twfID5JBH5GtK0n82InjisDQrhY4DDMSwz+ddBp7Q&#10;LnbjOefSuWx0O7WhWk1Z4JCrZUetXLPWAYTkEEHmoNes4mhEiqO+T2rF0aPzLiSJmPPIo2EpNaM7&#10;axvDIwJYBT0NX7uBbqzeNSORwfesKzX90FGBjtWnp8+YmBOcHGPQ01Jp3Q5e8ctqsElor72UEdCa&#10;8c8RXlzJrEggDoNxOVGM17Z4p3SNImxn45HvXIW/hlr67ZthTHUAdq6aPLZtnJN20RwsaXa2+4yy&#10;vkAlWbJI9KsW2pSQxCNw0ftXoF34Ta0tsqmQOwHeuY1PS2gB8+EooJwcZoSi9w5vMxYL64+0F2Yk&#10;dx7VleLNZDeXDFIxB5wDzXT2+kLNjy2+Yjg+1ST+BxcRCQR5YHJNXG1xTqOMTD8N3MkcG6NS2SDX&#10;pPh6K8mX7RLuBYDHHaqnhzw/bQWm37OM8Z5rqkkFtaLAvyr05odSydiYSlIv6ZGW+ZiOK24iFj/x&#10;rC09/l6gH2rQtpi8eCeR2NcFm3c6YRa3LMjRyHZgiqOoW2xC0eePSkupTHKNvp606W9X7N8yjcOO&#10;DWqiaxZz11LcDKY47jvUNusjc7uaku7tvOJ6dulUzPL5wXbx14rojFIXO3uzRlL5Tf1U1s2VwZLf&#10;aDgj3rBtrpbmby3yo/nV9pvssW5SAPes5y6De+hsQznOwtVXXdDkv4MQyEZ5qnbXMhIlU4B7Yrf0&#10;q+DxkNwRWTlJbDcFONmcc3hq4tVC5JwOp4p0kd1GRH9nLAcZx0967G71NPMESRiRjwKuNYpNaZ4y&#10;Rkj3rV1JNamKpOOzOHGmTCHzGYLn0FWrC1nD/exipdXupLD92Iy6ZwcjpSWl8ZIjtPTkZqoscdXo&#10;y7tSMjzSM/Wpku4RIFx171zOqSXYVm3fKar6F/aLy5ZSVUZJPNEo36j5oo7wLbuOVUk1n3Gn7d0k&#10;W05ycelRWbSO+0mtREKx4fpiklYLpnKX0ErOFUdT1rKvdOuo7lZDMFUEde9dhfWjSYeIYwOa57xF&#10;c+TEIZF3N39q2jMhp9WX9InUpsOC2e/WtZVTk7AB6Yrk9HaR4lK5rWmvGgT5zj05otqaNou3M6qS&#10;qqN3YCub8Qa48ERiXKvnj60+TV2a5G1lOD6VVuWt5pzLLtY56VomkZy5vsmdY31xcXMfmK6AH5s9&#10;DXVrIqWpCnt+dZ1qtq2AqqADV6WFJI9uevoawk03cpJ9SGLW4bUbSwrG17xVDHltmw4wCe9WLrSW&#10;Jz5pweap6lollJbgMu9vc1Smr3ZDnJLRHIP4quXu/lJ2txius0fUp7iFWmAXIHHeslfDlskm8IvH&#10;StBY7e3hG1gMe9dtOamiYzm9zeudUW3sSsRBcjpmr3hy+eSEMSDkfhXEPOsjbfM6dMGrum6g9suy&#10;F8kZ4FTKF9DSMlfU9BnYyLnoO9Zt00axs2/gDNY1jrN1JE8cpxjgY70l/OxtipkIY8Y9aGnBaCkk&#10;yOS/iLEsvy+wrN1fyLyAu0IU9AfatzQNNt7qI+epzn86vaxpVnHZtsU5A4HrWPtJJkSptx2OP8Pa&#10;HNNIFtfkjY8heBXa/wBhxWNidyb5tuegyfesPTNWh01fLTJkHRR1rS/tCS4CySuV3dBnpW9+oRpp&#10;pamEmm6g100jfKmcYHTFdTplk0FujuoJPT1qo11tZY94G716VLcaxHGghbaGUcHPWuSSc73NeXkV&#10;rl9tWihbaeCOvvUjX1vNCSWxuFcnqNxC375ZB85yATWVLqLh/Ljk3gc4FYPDa3Rnzt7nUy3EKXGQ&#10;4xnmtm2uUuolCHJxXBQSSyHdIWArq/D9zAjqMnAHJNVKndodOXQ2prQqRjAOOSegquFZck4yPQ0s&#10;995/3eB7mkHzDrya56kOVmiEiaVZh1ArWXOwN3NUrNtr4boKuPcRhOATXLOLexa2GyTPjHWo1Zic&#10;7R+NIJo88qSKSWaJccgU4xaHqNmQs2cZ+lKIztA6UqPuUFcdamjzt5HfmtFoBhamWBKms1Zdp5rY&#10;121cqZF49TWGrKzhWyDmt47CjLWzLiSRsuA2Mdqp3MbL84OTUm0Icg8U7zVaLb60M20ZmQ3UisQp&#10;/OpZ5GZOMZ74qjOrJdEpjbnNXY1WQDkD6VjLRmTehSSeVZC3zHHTitBNTUIDISpPvUYg+b1FUdRi&#10;8vO5ePXFUpJ6GfO1ubSTW95GCWDH3PertpBHbpiNQB7CuP06TbIWVjzXU6czPFtLdupqJu3UaS3R&#10;r20jAgbhTnkO45b36VUgjeMht4bnnjtUqt8x9yeM1zyY73LKygoQ3Ip9m+G4xg0xVVkIFEJ2/LzW&#10;Y76kGs6gtq6juemadbXSTx7iBkjjmmavp8V5HvfqOeKx/mt8xpng8e1dtFxcbHPd8zub0ke4ckY9&#10;KzryED5kX8Kdp1zJIDHIenSkvQ6HuQa2tZ6FruUgwB+birKBSMe3aqvDN8wxg81YVlVd27PrmqUm&#10;ax1Ivs6pnLcdsVGUXdww/OrjMpG4cimHy5FIMYH0q0xNNFc7du0EGpo5Ni/Oec1APlfHalO3+I/r&#10;VAiyZl2buKhuZflDrkfSmMu5TtYH1qpc3SRwvnB2jnnmkxu5Za4QxkFscc5rlNS1BYLnlyVHFZ+q&#10;+JVt3aFvl+hzXM6pqUUqGRZsknjmqjByZM5W1R3cDQzruEwDVs2sjhsb96+ua8Wg8R3kV0IoXPH6&#10;V6D4Y1KeaAPO/wAxHINaTpOJpTcZLQ09KvJEgaCRQ3XBzn2rB1GUyXTeWu35uh61LatLZ3LB5CY+&#10;nPOKarW/m3Eskg6Db2qqacGZwjaHKVriKN1DsvTuaiubIpHkxld65X5aS71S0E0aRsCCRnIxj611&#10;k2o6bNaQ8YJXjoRirlV5XsZSi07HF+VJLGAsbHHp6VZa3eGx85Xw/QD1rqtIutNWVmktkAU/MAME&#10;itS40rS7nM1uwTf8wT1qHiVexCjK5meHLEGwRmX96Rk5HNapjl3ICpwvB46UmhyJZzNBIVCjpmr4&#10;1OzbeoIbnoK46jd2xwoPdj4UdVEZYMT0wKS52WxCyDBNWba5tnG1Y8Ecj2qW4mtrmEJNEpIPU84q&#10;FN2szrhDQ5TxFp7Tyx3UMrL2IA6iqs+ri18qx3EOy46V2j2tvcWjwxZDgfIfeuKs9HB1G4uL5CrQ&#10;giI+taU5J6MU7xXNbUtaNq0REkci7nDdCeoq/byRzS53Ec4x1xWPbxhfMdI13kEDApunyXVlqSia&#10;LIxklvWul0043RhzNbnSqqMpYkbh71XEUctwyFtxNNizJE7BhjP1o0NknvpI1x5inH0rBJJDk9Lo&#10;zptKkjvHWJgFK7gR2qxot3qEW5bkKUUYQgVe1bzILmRerY4Oe1YD6jNGGteN5YAcVEo82oKK7nYa&#10;ZcC6STeThuoPSm32nNJKjwsF2kHrwR6Vm2s32WzXp5m3OahstTnvLaVFkwwbBwOhqox01M3HTU3m&#10;0+Xakm4BlOMDuK0ZspbhzjeB096oPctDp7yfMWRc4qnaa1HfWivGSrEeuMGqpryKUEtbmvpV4+0r&#10;MhU5+WtEylfmjYbsdDXIQ3xjuW3vx9a047jzHx5gyRwM0SjqaLTc0rlxcnaw2HvUYtcBcMWx3p0D&#10;rjbKM5GMmpIQyt5ZOR2NNNEy1KtzDJgMnUdBT7S7l81T1AHIxVibKthhlTVXEcUo2ZPPOac4xcSe&#10;pqxXTNyOnpTHtbK6ZZXi2yZ4YGqCsrXOVbaVHfuKvxxsUDDoeorFLl2Ypa6FK+snt51KKSnqtU2m&#10;MMm1utdRE+0bZFJGOtZmqae0jieHbgdsVLepUdDOjkguleGQjdjj1+tYlzdtYBt7EYcAE9DntWtJ&#10;Csc21wVY8ZBp99pdnqVt9nkbr0I9fWuyk425WDk+iI9LvDKcsAMqMY9aux3TMSsgHHtWXbWb2zLC&#10;WZWT5c+tWWnVJfLkxkjr61osKmSqjRdilRxhTyDV6INbqZkbJxyK59x9nPnpI20nirtrds1t1wc1&#10;zTwslLQpVE9yxf2MbIL2GMqc5cDgGsKHXbSPUjbSk7WfAJHKH0rqLKf90qsMq3HPauf8W2Nvb3cV&#10;0tuCGPzEDv61rGkpaPcV7K6N21mW4UhPwPetG2mZUKn1xzXOaJqUNwZPs4VWjXBHv61u2cvnKu8A&#10;MfeuOej1RrF9Rl2rRzJIVyrHGM1YRxgYNVNRaZJMdvSi1mc7flyBSknYbaTNCY/Lg9/Sq+8fdAqV&#10;5ocAO3NMl2eSZV5xUjvcjcYPcVLEq55HPrVWOXzGOOtWYzzRcFZiajpsOoWrwXEYcEcexrxbxNZw&#10;WGsvBe8LG3C+1e7xTKqDgHBri/id4Qg8QRnUrUhLtB8wH8QrooVeR2ZFSCcb2OO0nxJZxskMaKEG&#10;BkjiuiuLi3uFjmVRyMEivKf+PS4exuI2Vh149K9G0SS2n01FOD0xWk0jKFRW5UjYtYdrLIjtt9Ox&#10;rQDH7O/y59h3qCy8vYEBGMdCatlfLTcp+U8Eelc/UuLZDF904GDUihimBUe9VRgcHPQ1UivvLba7&#10;9TgVLWpormnbuUc9DVyS6aGIPtyuaxvtG1t6noas3DbrENyV6jmhW5huyNG5a3ntGmVRu254HSvK&#10;/E99JcXDQglQHrvtLmYSBSSQfWuK8dWi2mqPJt2qfmz611Ul7xKleNkVtKuRbWrxyKWXHXPSmWF+&#10;LiWSML8qkgHHeueg1SOSYx7iVzjOa0bXCt+54xzxXRJ6pIl3sdV9iW500r047etZscTwYt92QBzn&#10;tUtvqGYNigow9DTLR1kkPmc5OM1NWKtcm7Vh1npour8LvVAOVz/EfSrOt6Fb+UzeSA3sOtJPG8QX&#10;y85Bzn0qeO9mkhIkbcOgJrCKfQFGN9dzzqWFob0W7E9Tg/0rtNDtp4YY5EcgY5XNQapp1pezRzRs&#10;ocHqD0rWmjNrDGsUikMP4TVOKaHaXN5GgBcPH+7fge/f3qIW0txcos0eRnJIHBqbTrW4W3DeZx1A&#10;NXIpJ1YYXoRyK53PQJe8iWKxihulZRhGG1wece4q68KrGylug4f1q2jK8AZgOnPFMeNjGfK5Pp2N&#10;HtnazJjTs9DnVR5NSeKRt8brgDGOfSuRvtFW08Qm3OEE33GxxXb+S/2xHETqFPIq/qOgx6kImVtk&#10;sTB0J9fStVW95NETTex5P/ZL2eryvIpGxiQoPWr9jceXI25fmPWur1jSpptddJo2icIoBJwDxVSf&#10;QXgj3MoD9R6EfWuqrOf2UZxsV4AtwFlEe3HY96vW7Qyq0e/kHBGeaxZ9Sm098NbmVF6p0NY9nrTX&#10;l7ILeN4lLFVLYrmUXLc0fL3PV/Dn2XTZXaNUTeAGy2STVL4ga7daRb/a7KGOTJAVv7p9xVXw9pc1&#10;zpcskwdZeNhHGfeszVf7R1CyfTblIxCkvE23lsdK9CmoRjcxjNRWiM7w/wCLGu7zfqSIvzfOwFdD&#10;rup6VJ5Qt5QxcDJA+6K4iHw40N/5QmKxs3389PWui8XxWfhvSLTTztmnmXzH6bkXtz6mtKbjPoKF&#10;RybVi3JqDWVqJrSZQcgAjoKu6r4jaTSk2tmXb81cNF519Yxww5VA/Unhq0bO0mhhQTAsvTPX8DWM&#10;qUU7mqrcmiNHRtWMqPHIBy3AHGKfd3FmZdoCh++OfwrnbqO7W+eG1VmZxuXHeo5bj7LIgvAyzZ+6&#10;OeaqLV9CPap6Pc6C7WAhfLOW9q5vx++onTxa2rAow5JH3WrftLq1WUSbiGPZhnJ9KluLdroMJIBH&#10;k/XitnTT1Ku47HkmnStZQ+XOWA9Qe9WLOa2nuNs7ljjIBXNdvfeH9OkkaaRQF53AdM1k2mk2Yula&#10;y2H5s8tnFKyZm3JGr4caHmdYxvUcADkfWuw0D7KsZ1TUIzHGg3DcOo7CsHT1tW1kW8KhmyFfyjkA&#10;+9dH4v0m/ns0i07DwL989Oe5xUOMXoUnbcRtSe/1CO92rHFkFVUcAeldKnkSxlm28jrXLaPo7W+l&#10;oZJMsvVV7e9W4b5YJzCzjGOK46tN3ujppSTWxuWWyCZm8zI7Cla1tJpjJIoJPXNYy3kcRzv4J6mt&#10;G0l85iO36Vzyiy+VNalw6fCIG2ruH6isKTetyyMflzwTXR27SKuGyQetZ+t2fnRAoCrg5BAq6fu/&#10;EKStqhlgkkS53g59TU4ZZJyhYYx1z3qksErRgMCSB245otbK485nO4cgisqk7hdJFvUba0ktts6B&#10;gBx9a5SS10y1ZpfJBD5DcZrqJg4IWQHb71jXkUDMyOuV7AVmnpYl04PWxm2VvC6lolCn+E4p6Q+a&#10;P3mAeh+taFnbpCMpkAnnioH8uORucDPFCVylExL7S5o5PNQlkJyeOlWtOeRSAxP/ANatK1kSQtg5&#10;x78Gql/5UUbyQn5h1X09aNtA1Wxq3ardaa0IwSR8pB6msbRoglwpb7w+XOO/rTdJ1iOWPajNgDow&#10;5zRBqMMd9uxjJ5GOtKSkyt7Ms65d3FnKBGCFXr71S03X5jO42EAEYyetT+K9SgFknyrJn7uDzg9j&#10;7Vx4nuryQrHGIlQjGB1ojG6JnU5D0CbVoJQA6Dce/qaZp+oJ9o2hdh9Ov61ziTMEXepH05rWsVja&#10;RZA3zYweeDTjAzU+Z3sdUz+dGvQjvkUt5odjf24EkYyOgFVIJDs29cVYgvHW6C5IBHI7U6lJx1Q5&#10;wjLcwm8Ivb6iJIRiJeRjuK0vIWFQCoA9K24rrBKsw4PQ1jeKN4i32/ftWanJszjS9ndkFutt9r2F&#10;ME9cfzrM8T3UNqFWL5j2571NoEcxuY55jgjIK+1VvEOmNcXReMlueOOBXcot09RcyWsUSaDPJIm4&#10;n8K2yTGN2RgjrXGNeLYSiIuFx1BPepZteaVfLjbd7elc6pNHYrNXZ0Quo/MJc5XtVXUr1Nji33Fh&#10;1rJga6kj3sGxnnirtudy5dAB796E+5nzJ7GRDdyC6/fZO717Vv24jYByoBx+dYVxFm9GVbapyDit&#10;NLksnToOp70nMuCvuTt5PmfKoHuKzb26eS4MTNuA4AHQ05JGacQ+p5JqjqSmB3Yt06ms1LUU5W2N&#10;jTpGXG4nGO9acN6sbCJG+ZvSuNtNRymxHyenWrUV1Ikm9AS3Y9a1eurKUkdrZxssqzO2W7e1dTYX&#10;AeMY5z1+ted6dqMszfvi2eODXU6PdMOc5XNPoUrdDV1TTLa9iZXQbscGuM1LSLuzdmt+q8gHjNdh&#10;dXhXGB196GEd5bDdyQDgj+VZufKQ6et0ea393eNEsIAVj1zzg+1bWiw3VtYGa4Kkkdup/CuX8f3l&#10;3Y3Re3dIwpPbrVXQfFV3Iojn2lSOavWSuiNJvc6mLWJFvMbSADXV290k9um5wDivOrS7F1ccjGT1&#10;FdDbeYoX96No6ZOKuMOjCF1ozVvdUFoDuK7V4yTXKeItUspo2kU7nPSptb2XCMvnA9iDXNXGnoq7&#10;nnCg9MjpWtOhcU21pY6HwvbK6LNdTlVJyuGx2rY1mzt7pUAmUkA4APFcdp8ieWqCXkds9asSagYJ&#10;k24HbOaqT5WRKzVrGNqUl1ZX4jbcELcL6VoSW1zJAsy8irWpWLam6OMh/wC8K1YNOuIbIR4LYGOn&#10;Sm5RauKPMk0znrGa6juAvzAD+ddTC00kaHd9cdTVKx0u6luhvjx2HHb1ro7SwWEAO/IPIPaueckX&#10;CTaIobOSWL5uPrVW500swVWwxPQCuki8tVx0qWOBOWCg1CbLcWck+hTFeMjjoTWNqHhxhIJGZj7+&#10;/wBK9GkTBGahuLUSRngZx6da6ITcTKdO+x5Lqml/ZY9wJOOcgdarL5sTboV3Er610XisSLN9miBB&#10;bqB2qjZQLar5c3708kHFb066lOxmlbqcudauE1FbcAhWbB9jWompyeaIZGye2T0qSDS1udVmnihK&#10;KFPUd6intrJZS0hIdfSuiYU5yluaVnq8sMnlrcEZPG2tW91G4bT3JcsccVy0el3t1IptkKr13McC&#10;uutLVLXTCl2Q0oHLdq5qiR0KbacTnrKTM7SSdfQ9q03udqBo23ccYNc1qcrC4byydoOVxWcdYuIX&#10;PmZwOmKyuzGDsrHUvdXUlwu5vlB4HeqOrSzSEbGOVPUGstNTeeFmXKmk0+/mEp8xiTnp7VcZN6M0&#10;lG+jZOYr2d1XDY+tdVoOi4AklQtxjNZ9rqduyBWj2v8AzrodI1ITDbjjjoKirJpWRVOmm9WXZbOJ&#10;YQgXGBx7U3TLMrN3I/KrfmIwHI+lO85ImTJ4zXPFvqVKimyhq08lo5UcYOPapLHU2C5cfjTfEMQu&#10;o/MjwT396w47jym8o5yOvtVW59zO7g+VnZW995uCuBkZqy7KI9xb8q5a1vlXOxs+lacUs9ztjjBI&#10;z1qZQUTS6aLqzq5Kbjx2NGVY+1Mt9PuEY78Zq00KKPunP61NkCYsDEcA8e1W9/Aw1VoIx71Z8jJ4&#10;Y9KzcSkyG/kaSHhhwPSualVlmJI78cV00to+PvdfSsvULNsF1U4FVETktzLzke2KjHLEDGDUsJ3t&#10;sZcUxojF83XmlKxSkjKvpkW4KMrYz3NWI2TytyvgVS1CLznJDc5zUTOLe3ZSxYnp7Vm1cjm3LiTi&#10;OXOSRnnmtCSVJLclQpyOtcFLe3BusiVgnQVvQ6lP5AU4yKbg0JSjKJowwIBuZQB3AGK1bHBX5OPX&#10;msK21NHk8p+/HWpbi+azlUxFmBPPHSs5QbC1jqYmbZnHBpInJkqnaXy3EQZXGcc4p8VzH5uGfJ96&#10;x5dQs07GnAwLkE9uKbdXMcHHPNZv2rEwK1U1OUuQ3PWjk1HdWN1bpZRt3AehzWLqMhhnLKVbNUlu&#10;JNnykhv51nz3NwpBbkA963pw5WDszcsrpWkU5xmtkSxsmZCvTvXIQzjyty43Z6D1qzCLokTSzFh1&#10;2gVu9y0ujNK5dBIdp4qrcSHbwwx7CoZGyTk81Huwce1JMrlsXrecgAHOO4q9A0bLnj3zWPG5Ljv7&#10;VZywQ4zTWjLdrD7sbGLL9OtZ1xdICPm2+9VtZvjbJ8zce5rkb/WvtDvFC6sRwcV1RRzuSidfPrVr&#10;Ao8ybnpXL6x4is23pHMCzdVNYcui6hqEodZ32gdM4H5Vf0Tw4jz5uFPmA46U24oh1HLRI47XPtc1&#10;wZFDFDnkVVtbK5uCqsGwa9Vu/DsIiIWM7j1ORzUVho8UbH9zyOjDvT9vZGUacr2bPP00R7VlkYHG&#10;eldPoVz+9SNV6HoDWl4i0mcWv7iNgCOaxNLhms7tGdSBn5simqnOtTek1GXKbkMJkjzu4XpVO6i2&#10;sdw7HmgXUkIwpHvT/Ma5hlUpgHAz6V02sSpI5TXbXU5xutflCH5Sh7e9O0vUNUjit47qBmdW+dh6&#10;D1roo1CuI19ODWvoNuk+VuFXAJPNTWlHl1M3dswrO/nuFmuLeNQTztcc1snVpooIfMyGPQLXR6Xp&#10;9jBcEOgIPoOMVoJpeltJ91ST0z0rzZTV9DWMZ7nLm5vJ1LeUcSLwduDSwl7ZvnByTnmu3hiso8L5&#10;aZ6Hiku9L064AKtsbse2annb3Q2qj+I52zun8wMrBvUZ5rYhm3x5PBqmdCaC5VkmjAY9cdfetoaX&#10;iEt5gLY6DvVySewRm+bYbYzbZPvcDk5rQmt7S/TZICrEY+XvWPFHJDMysOtLFeSRXADKQu4cGueU&#10;ZJ6GvOjL1HStW0zUBLDG81tn+Efd96g1SSV5gwj5X5WDV3ltcRySqvVSM81y3ie1+xXbyAqFkwee&#10;graliHezF7O92jMjiumtHkhZVwO9c5od9eWfiD7QCxhJww989a7OyukudM2Lt3k/MB0rF1WzisZU&#10;cgDIzx0zW61ujFxco2Rv6pcfbpYmRRuYDB9qo3Vvb216LiZxv4CqRXIXHiZ4boxwfLtGACckVWh1&#10;y81LVEa5LbFB5z1NOFKRcnGK99nWC9N5qHkRkBBkE+h9Ku2+m3kEDGB495bdkkc+1cfpuoxW+qs8&#10;jgo55B9a7mO4LwCS3BOB/e49q0nBrQxvzSNK2vNn/HxECCu1qqz6XbtKbixOwuQSGPHvVGGW8ljK&#10;yRHPXJrRs/PZI0BZecDIpxfLoW3Fqxm6rZTQ/vYkZ2x8yqM1Y0O6S5sTKuM9MEcjFbTLIHEc0YIx&#10;ndWXBZw2JlnXaytJ07gn+daT5HG/Uy96+hoT3TKkTYLMCM1oRXe4ZCnjGR3rKE1tdJtR9jrk8jFa&#10;FuT9nXJVuOorikkXdplySRJI9wOPbvVQNGx5yGFSeVGx2j7x96aseJAuaSuMdxGhZfmPpjqKtw3G&#10;0oIzgNjIqq67JR8w24/GmTT4nXCjHrSkjWK0NjzGJ6/X6VYt7hcngH6VnQsWj3qDz270udp3CsbX&#10;DlLd/ZQ3MbSKCrjnjvWFHJJbkMyYIOSCO1dBaz5baTlT0qrr1g0sfmQL8/pSUncJIp3MMd0Vk3EF&#10;xmsy9s54ZhK5Mig84FaViwjCRSDlRxmrHneZdiM7duOlejRxD2ZlKnzK5kp80TpsyrHO0jv6inm2&#10;kjg85OV+lV9fuo7G/hP3YycN6Vp2F8rLuT5oenI7V0VarirkcmtmS2UoaFdy9Oo96vXMSXlo0bJu&#10;J6CqMPlFxtXKsc8HiryuscgdG247ZrzZV5c3MjSMbaHDvp9/pUsphj3Bzg49K6HR7krCv0HHvWvc&#10;bZ3LOqkEfNXPyRtbXuF5iJ4PpRUn7XWxHI4bM1bqeR079eKW2uRtORz3qGNpPlLYGPWkut2A8SjP&#10;fFZxNbX1LTMsoZgcY7VNbSCSJk796zI244OfarVo22bd2I70SY3YGW4in4CkZ6CrMkj5JVTx1ps6&#10;NkOppDMQpz6Y6UR1BXvYSK/jnGEYgg9CKtxfaNwGAymsIp5R359619O1SLyxE+Mip2K12OG+JHh5&#10;bU/2lbwqxbhsLWPos/8Ao3lPGQfp1r1rUDb3tp5cihlPPNcjrmipBbSTWcShgM4qoz2uc0qbU7x2&#10;MezupXuVjViO34V0UkjQwnzH4HXNed2t5ef2kGKmLafmGPzFb8mrC4Xyy+7aM9c5reVmy4Ti3dM1&#10;Zb+J7ZxGQWHIA61zt3qqJhnGMmq2n6nCx2gfOGwwzireuWlvPCrQY3nkjHeotrqP2r6GtpVx9og8&#10;zcGBFdDZKXtQjYK9h/SvJ9GvrzS76W2kY+UTkgn+Ven6NcbrNJN2RgEE1MlbYfOpGlDZqpyoAGc8&#10;1xfxSjmu7AxxI3mE4BrsIrl53CrnPpVPxbYz3GltJboGmTlcetXRqOMh6LY8Mg0ie0IDMQeuQK0L&#10;N7i2J25K/nWtd6bqhkLTQhdvYnkUkCxGwkd1Kvn9K73bczhZuyZnHVmctHCv708Y96vQXNwlrtlw&#10;rg8n/CszR7D7Vqm6HJYMDx/Wui8RQGG6gby22qgLqfX/AAqajsiVJuXoXNG1CaeNxMoJXocdasX8&#10;MlxGIocqpOScVkx38Uce6OM8jnjpWvpsy3RjdZDgDnB9a4YVWmzdNW3M+20+SG5UNM31xkj8KLxL&#10;g3YiDcgj7vQmuohhttwkCgH+KrE1lZiRJwqhgMcHrVOuQ4S1SG2Mkq2C714A4qSB23ggZHpViF4x&#10;Ht2gg9qcjW38Mexs84Oc1zJ6l8jsWTMfLA9RU9g77NrZJzxmnwQw3MAYHDY9OlNYCPDbugx9a29n&#10;de6TJyRp21upILqpNMuh9muBIi/KfQcZqCC8GADkZ4zUk7kqOpBqYU2pXKSTMvXYpr66tpEkVecM&#10;G4BAqrfXkcEn2Xf5pI6elZ+s6w0OpJDLxBn5sHlfekgtVS7a8uPmz90t3FetCSaOdpJmP4pgEMBm&#10;2FoyCQSc7D6E1xFhdxrPtTB/2VHOa7fxF9qa486Fz5EilZosZDL24rjbi2tbW+S4hYtFIcqcYx6g&#10;1FSEb+ZEvI9T8L310ugos2fLx8knr7H0qpdXwkJRMYB7etc1/bDafap5TqEf7wY8H3+ta+jmz1S1&#10;aaGXkDkBuQfpWiXMrD5bIW8MJiWUsE28kt0FcPqOorqV5O0k5mkyfm9RWp4vtL4WxtZOQTw4JBP0&#10;rno9Jnsbfzt25CPWtKS5fdYrxtZI3U1aHT7RYYdu8joKafE3ljEikIeprk9RbyWjmYtsP3StaFlp&#10;/wDbSmOFsnHQ960cUDkorY66w8Q2P2iOSNVY+veq2tx/29qov8mIKoXavGAO/wBa59PDOqaIvnXC&#10;MEByme4rQbUv3cflKGJHzhf6VipRjKxMXCotNCRreSC6EcJO4Dk5rsNGM32RReYYYxkDGK80u9fE&#10;EzNGxYg9T1xW/o3imXUrIwtEI8EA8feNaRbuVyWe5097bQzK1vFgIx5NU7aKOzkEMNrG+ejoe/0q&#10;LVrmW4gWSP8AdsBgovQmsXSbnUI75nmBVN2WAPSoqPlK91HY6Jb21veyXNxZuk5GUaJcEn1qz/bO&#10;oWltKItrluB5q8r7GqNnqyzrtLAkLksKT+1It+2RN3OC2OlYqq+iLUVHW5mvrF1ZW0k0ks2xuqIf&#10;1Ap3hzVbTUyVmmy+75H6ZPoa0te02G501Ly36Y6xjPPofTNec3lleWdw08MbJvOSmO+aLtx94JVE&#10;rJnp10YxjacY6itXRbpBbjk7xXnOmeJI5oVtbgOswHG/Iz+NdF4dN5NOcRsik8N1BrjqRi9bl80Y&#10;notlOrAB+DVotDIMADOOKxUt2VFG87/X3pzTXFmys2GQ9+1Q9i73LkqrFhl6Z5o8/aobPHaoUmEs&#10;ZJBGali8txsPFQ0gtbYbLIlwpPWqV9ZW00e5lw4HUGtKO1UZAbNVtWgZLXcmSwoVhPzRk2kKKsqL&#10;82Ox7Vga2k8cwdFZoicY9DXQ2StGxlOQhHzVJcWkNygYYBJ5Ap86TJd3HQ5jS7qMN5Rx83APpVm5&#10;sDGTIhJUgk46mrF3okMV0t1b9eNwpviDUoNJtFaZsFxlQeKhJTlZBC7VmcJc3cUd7J9lysyPjd2J&#10;HUGoNV123ljS5ilMb9+fzrC17XdOm1GR7L5JiSZAORmuHvNSlF/KWJ8ssePeu5YZJiXup3O/j8Tw&#10;tqDXFwgdMbNmTtI9R6VPFri+Z/o+1RndgcjFeeCYzXEcMbF2fgBea7Oy8F6y+mR3Uas6nof6VMqM&#10;Vuc866jozs7C/We18x9oOOma09K3GcMJflyMKB0rirDStfiVUjtXYjrkGu68M6BrEXlyXG1UcfMv&#10;cH1pexstAjiIS2OhtpFHDtkkckd6s7VK742yR0qqmi3LXO5pAAOmDV6GwkRmxkRnsO/vVqjJ6M15&#10;12M9dQxLtDAkdfXNXYZhcY81Pl9SKfPptvFKHiTJIqrKty7NFbJtbpz0FDw7hISq9yjqt8ttJ5cL&#10;KWXBwO4qza30MsbLnkjFZ0vhq/hka6kkaUP1z2+lVVtbq3lY+UwPrWinC1kTGsr7HM/EmwuZJBcW&#10;ZbORnbWf4Wm+yMWu1YsOSGr0i209ro+Zcp8p/hFZfijw6VhM9rGCmOQB0rLyZV3GXMtgsdQiuPuY&#10;A7e9aCugTI9Oa5LQl8u4SObcgPUe9dJd27BNwJ2hetZ8ibNudNcyRakhWSMeXg+9VpIvL/dgD6Um&#10;k3eE2t0/vVHrFwtqhunbanYmsJ0XcuOupEke6baqkn2qlrVnOzHcrSM/3VH9a3PC99aMd7FTI/zA&#10;1s3T2ePMG0vn0pUoe/qZVacrHl1rpOrveFVtyFz9Oa6/RbSSEMJo8v8AToK20lAm3bV25zkDrW5Y&#10;/Z5hwqnjnitq172sZQjNLc5CHDzMdu3sKvWF5JHJ5LKcjjFaWq6Os8X+iv5eGycDrVQaeLSHd5gz&#10;j8qLJo0hN32L0ty7qu09ByCKs6bI4POQP61iw3Kt8xO4DrWrYyr0yCtc8o6HUmUfFXh+HU7Z2C5J&#10;B/A15VrNiNJl8sYAXP1r3dBuAXsa888ceFpLh3lU7txOMelb4dqLszlrR5HzpHCWfiq3sQdm3f3P&#10;X9KrzfEDfcbXZVXHr1rN13wbdW8bNAj7nJ5ArmNP8NSwaisl78qhs/N0zXoRjFu4o4x/Ckd9L4qk&#10;nxIFODg1S1XVrie3/cljnnjrmtXTNMs5oAsYyVxz/OqmtQW+ngtjAz1NNyWxUpVHuQ+HZrjaTITz&#10;71eu71ll2sSAQDWJaahDHlg6nvtzio7nUkuJkjRC4zztNcbTuD0ijvfCmrSTXK23JP8ACR/KvRLW&#10;3kMSu3BPavPfBsthaFSqhpO7Hk13FvqqswXecHt6VjJu5tGLa1LqyOH27cCpAo3Atxmqc2owwjey&#10;rx1Gao2+uLeSfKFWLdwc8/hWT01YKJuvbyYzHyv15qaDzEQbs4qCzv1GQqEr2NX0vIgM7effrWkZ&#10;aD5WmMdiRuAz7ViX+rTQylVjfZ0JxXQpPDJjKhTUctjFNuOwYPXjrVKRMuZbHI3EMF0fMPLseCRV&#10;638PmZN5YDA4GM1bvdOaEIYl+UVb064aEYbp/KtYxS94ytGejMu40VbHTpQnfJyVryjW57H+0mVs&#10;bs8nPFe430sd1E0RYAY5Oa8813wTZ3d21xlByTwela/WDnnGVOSsroqaTfxtGsEJyf61f1B5PKAd&#10;dx6HBqPStJt7AfeJZfUU+8jZnO1uKTmrXR0KrzI56e03sWwVGfSqGoaYswDJGM4wa6rfaMqiVgp7&#10;84qnPJaLOMOCucHmsFO7L9ndGFomkrDcbZlDDPQ1v2ul6e0/LBsf3ew9KljjhZPMiZWHrTbZo0lJ&#10;+Uk1THGmtmjSt9M0+FSY7cEnPJ61Z2Q20YWONVJ7gc1QiuCJMFiDnpVi6lJjB3DGORWUkaKKjsJJ&#10;Mcn5iD2xVDVbqRYdvmuMDk5qG4vlt369R6Z//VTLdZNRkw2RHjrVRjYTemhZ8L30k8hjbmPPBJrR&#10;1jS4ZIGnUBGXk81UjtPsuPs7AHH3sVOtxL5LpO5O7170S30IaUo+9uY9nH5dwY/OAGegH6V2Gkyp&#10;HEoUHPua5WO3Bn8zpk1uWTBQozyfSqnaxNO50sF1uOGHtU0zBl3YrJjkbaDnr61aikzhd1ZpFyTZ&#10;Kx7037esfDZwKemDw3rUU9mr4bPFNpE3cSyl3vA7+tSfu5V2sMe9VbaERggkH1IqdRHnO4/nUOKH&#10;dMhk0u23bk+93NQ3WlCSPCdR0rQTHXPFPb5Qec1ny6hyq2hxVzo8yTN8p255qvc6C04Xb1A4NdyS&#10;H+8B+VGxAMqopWI9k2rXOBsvCsasXkzn0xxVfVvD7LzGWC969DZFx0x7VXvLFZ4iucZp3ZEqFloe&#10;UpZyW9xnduK1bfzZAEZWPNb95o0kcjsy5BP5VHY2Drj5AfQVV7kQk2rDdHtZo0GB8uc81oG1VnL5&#10;OfftUsAaNdrKB9BUwCMpDAgnuKn2ep0JXQlvZgws2ckioZ7UqgzlvbFXIGVU255p6MC+361m42Y/&#10;Z9jChhV5CGwvsaszaXFND94biOKk1G1JbdGdvPOBVRLiWGQqWbIq1G+wrLZmfHpc9rcjzH+XP93m&#10;tQxEwlVfjHU1qQKtzDuY8+hrJv5lt5TFknrQlcpK2jZizfa4bn5m3JnNWw2/BUfhU2FkTIJLVDCH&#10;jnK7Dz/KmkkU04rVlS6vjauGYnj9auaZq9tcrt3KHz06VU1yxkuo/kTNZVv4fbyCyyuGIycHpW8e&#10;RozhiHezRL40mjnjaNGyQMHFc3p+neUhLD5uvNdRbeHb7fk8+nPWriaRNFgSQ49TmhTSI0cuYzNH&#10;k8kBZOMVpKU5kRsf1q/Ho1rcqSoIb0z1qjqGntYRHYCFUUlOLY/aNP3kI14+fuhqntpUJDYO41yl&#10;pqjPdPFJ8pzgVt2bSEjgkY7Vty6m0ZXXMb0nltbHIyK5rVzbbDkAMvTFbIdli75xXEeIrt45pIjI&#10;QeelaQpJowqVUmWbzSZ96hfQcitCx090by5MKoHzZPWrdzO/2WNo2GcZBPNNSSaeI5ZSenHWt2m0&#10;Ry6lLV7KCCzNxExJT+HFYWkavtvCZMrzxzW817Hh7S5j+Tuc1gSWVq97ItuFTLfLzWc1zRsX0ujt&#10;dNvre4lIiOdyg8nkVdnm/wBGeZG5j68964Oxa802ZmZGcK3OOcj0rZv79tNtXedSqSjucVyxw8uY&#10;uFZXsadvqVxIRKi5bOCua6aKVZEXapVtvX3rgNLvZHjheJco5zwK6e2vJAhJzgetTVjZ2LjK73Oh&#10;RfNTa3JBqVvOWAeVlinas/T7pWkUFh83XNXIZ5obll3Fkzz3zXO52LLcWy6j3sNrjj6VVurbbtYK&#10;ThgTViRwvzJxnrU0MoZMkjkc0vaEtXEQqrqyr0rJ8c6fLq2iv5JAdBuxnnFbCJFKpCY3fWlSCRrS&#10;VJEO7acD1qF8SZUXys8f8Ga8tjfNp9xknnr7dad4516SS1ka2wSo6/SszxFo14mrTy+S8IDZz0yP&#10;Y1g3t1HbxPC+52weB3r1IqzTIhJQk0Z3he5uL/VmkuCQrcGu3RoLPULe0hSG4ifqxHK/WvNIb9re&#10;4IBI57HBrb8O3jm5+1GY5HUN0ruiupxTV231PR9W0y3kiWX5E3DaO3NanhS3u7NlRnDQBcqS2fwr&#10;z3VfFsd15dnFneDjg8E10XgvxC+57HUNyu5BiJ6ED3qcQnyaBKKTWup6hp7q5KSKm7rx1FXmEDA7&#10;UUMPSufsZPOXzLZThRyw5rSjkLLuUtkdfrXla3N1YvruaJt44xWbqdqkmxkbBU5OO4qybjzAqh8H&#10;viqc0cw+aPPX1q0+pdlYiubEh0eJiVIAORyKsQsYoli469RT8u0JUN85pLE7k2yANz2HQ0tyGiWS&#10;6hx8sirKvKg+tRfbn2q8qHnutNurCKSX7Qoy+OlZkjXMcgjjVlVuisKFoJycTo4pVkQfOG44qqzf&#10;vSu7JHb0pum2skSh24HcCpZos3JYDkioLjO6LC3LD5eg9BVtnCr83IIrJjjkSYKzfKTxmrNxcPHE&#10;d0eMDqOlZWuaqVzUs/uqM5Ga2IWUJ1B9q5qOb92jI3P8q2rW58yENxn2rKQNXItYsVkiMsKfOAeB&#10;3riIL64GqlPmUI2CCa9GLrwOSKx9d0K3uYXuIQI5sZyB1NdGHnFOzMp83LaJyvjaymvdFke3BMw+&#10;ZfrUfgS4ml0iP7YoWYDawGfzrR3OoFnOCrMpwaztPhl0y6ZZW/dE8AdBXqV4OdKyOa75kzqrSQRD&#10;au047GrEkaSMsiHDHqOxrLktp/LFxbsCGGQc1PYtMpWOXeS3IJ55rx1G0rM6m1YkF7AZng3fMpwR&#10;iqF6yrIBxjripruwZ7vzozhzwwPeqmsWs0YikUEZ+U98VTjyuxKlqyws+7KN0PSnKZFj+UnB/I1R&#10;iLLEVbk9s9afJeSRw+XtI447ihRLjIuxZOeKnjfgg8Ec1n2M3mrkZUn1q9CNsyB8Anj60rIe70Ls&#10;EyyAqeO+ajuGW4QoMrgdRxTTEI2LLwKhMixNnsTkmhe6Jsg+zNFGVZs+lVTG+/apJNX7yZfLzuXa&#10;BzTLVYmjM0chOB0NS5EMdbPOlsI5N3A4zU1rJLJhGHy9CKjsb+GcNGcbl654rTsPIe2LJgVm2PW1&#10;jivGWkKu+e0jAY8ntzXmA1g6XrIjviyBjgkA/Ka99v7NbqNl715x4r8N2yy+bNbh3X730rtw/LJW&#10;ZlJNbI5TzIJp5LizbMcnoa1NPvfss6Gc5jyMjOce9VJdBaEG4sZTGh6oei1DZaZcX0hSe52c9Vbv&#10;Wk6LZCstTq5rexvnLFlbP3WFWNNnuLSLyeqDtnOKy7TSxY43TiRsdc0+O8lt7wRycow+Rx2+tZ+y&#10;nE0i+tjd07VvLL3BYlQcMp4IrobLWobqLK4HrnpXN/ZYmgDMY8Sg596xbV7m1kf7OzSR59OlZ6dS&#10;lPl3R2OuQR3wElsqk4+ZfWuMaxbzXTYRzg8f0rW0zVZYQZJIznOMDuKsX/7qeO/hCuJBk46Vcatl&#10;YrmXQydLtV0+4YrHtDHJcDGaglWXUQVmYs2eGA610N5PBNZs+1UYjbiqcNh50GYCFwOMVuq3u6i5&#10;bbEaeEbldMeSdsKBkYwDmsCxvo7W9FoBtfO0qfUVfuI76SSS3lvJFCnoW7VmSw2Ud3ExGHQ5JzWU&#10;uS2hm4tfCjpza3rYaPKxvjvgirtrZuoDSTf/AFqoWmtqWVQQ6dCpPX3q/wDbIyQGIIYcYPIrnd7H&#10;RZrdl0QqMMrHrzzSSzKp6DaKgVvlG1if6VI9xCqYk2nPBosXCSL1rMZ1Xy+M8cdqRJbmOXypo2YE&#10;/KwqK2uoIFG3HrThqpmvPLeI4HAPt6U6dRxegprmWrLL3iebtVcN9OM1Ot8FQeZjB7io1uLcsA0e&#10;B61I62V0DErjd27c1vCpd6ozlB9DH17Tobi3a4QgN1yev4VSjvoZNMFpKwEsZ+UnuKtagzWzeU7H&#10;bke+K5zUoYzKXWba/OAG7V0U2crTjLY0dSfy7AvEwZyMEe3euOuoUjZEZDsOW3H+E+tb0E+y1Ek0&#10;3AGMHr9KqJcx3E/kwWysZPlUMN34j0rTmjuaSTsYniiCVjBHBwqx7unc96b4LuLm21mGOV2CMwPJ&#10;wM12nhvRWtL5JNQG9OhjcZAFaOp6HpsVzvs9vzHJUDpUyxG1ibSlrYzvFVt/aVwht5GWNMAqG796&#10;wNekt/si2ayKCBgt0FdJOp06GV5FJVwRx2PauB1LQ9S3+fI/B5IOePSujn6j03ZgWtpI1+1rNN8p&#10;O4HOVHFekfBfR1uPFSHa7RQckj7v0rzKz0u6GoSMEYLu7DOfwr6B+H+nN4b8D3ms3bYcRlxn+9jg&#10;VUZqckkclSSlJRRwvxY8ZTal4kuLGCFUtLNjGv8AtEdSa5ppYbjT5Gs1Bn28cd6wLq6aSSe6mkJe&#10;RyzfU1teF9kfMyH5+Vqa1Lmnc3UtTmJrG5muATvSTpkDufWup8PmTQbF5rhDcMw+ULxk1pSWKzTF&#10;kAPOetVLzdBIyNGMdFye9JvlYX6yLGk6tfmVilqkqucfZ35x9D1rpNUih+0xQpOiyzR7ljb5X6cj&#10;35rL0+S20rSDdyohlOSg9W9fwqlonh6/8XST3jzu5j6EHJJqefmdpBzOKuxumLcWerTqS5V/vI3Y&#10;+tdLEgkAdU4A5PpWDaW89tqJt5y87R/df+IY659a6jQGDuYjlATyjD9Qf6VE6qWiBDtOF7K72ybv&#10;IYcqOMnsa110SO+iPmxc42sMdDVmxaC2iZX2qwyBmrenXSlCFbqe1cE5z11L5ebcwk8IWqglok3Z&#10;4yK6jS7WGC1WEom0H+7zmo5ZpFU7SD9adCzyQnauJOuK5mmzohQjHUsyxDrGciopW8weXInA71U+&#10;1NAd3oec1M2oW0gAyAT1Gav3i+R9C1bxRi3KqMgd6pPOsLnLfX2q9FKkNsWQ7lY55rK11jIolg2g&#10;9waIsSVkWre7PndT1q/LIjw7XwAfWsnTsCBWkx0z7irU7oyALjj9Kdh3uRTwRom4HaM849Khg+Td&#10;uU49RVnKtGUZsZpl4qxWJxyfXNJK7sQo6nMeIr6aMO9s2WU9M4ryvxp4huLtDHJITtzlSen0r1G9&#10;s4dQt22Sqky5BUNzXlPivwXfTXzLDIwBO7IPWumGHtqzGtNwW2hxGlqbzVPKj5kyc+49a7rTvh+d&#10;USR2O0sNy7umaveHPh1NYyw6jFI7ZIDDHIr0my0uS3KkAg4B54GK3nVu/dZjBqas9Dz/AMGfDmGw&#10;8rVLmRWdHIQNz9a9P0fULCGRbJ1VXPy7TwPbFQNGPueYvlsecdjVDVfD801xFd2pOY+m05FY1JKW&#10;7LjBUtbXNfUNWSC6WJbUHJO18fe9jT7TX4p5PKhwkoHKMMA1hqbuNWWSKQoG4ypyKxdUm1S01JNQ&#10;is2MQ4PH3h7+9b04Rkr3GqsUdbLqGorqW2OPymYZKHoa37O+WSBYyvz+nrXPaHrUOoRB2GZI+qHq&#10;K3rC4txn5VHzcYPFTKo0bWb1JZo1Uh24XtUatDG+9cdeo71cvPLmgIWQA449q5+4WQHYQzZ44NdE&#10;K3PF3MpJRZ1MDQXEQ3EMvvUktpbmB2VF4BPA61i2ZlVQPYfjWxbTDZuz+FeWp8k7o0cVI5hC/wBq&#10;aMnHPFbVrbxyQiOcAqc8HvU09pBcN50aLuzzxisq+vJ7W8EJQY9a6VW9poTBW0kVNY8LxqXntgMd&#10;Tgc1wt/qF9aztZyYKK3Kn0r0231CSYbXIHauO8T6KZb43sWA2eR604e7K45x5FeJyl/rC2IUxRsV&#10;PVT/AI1i+I9am1CBY49wT+4TnBrptZ0Q3Fibgp5e0fMh55rj0h8q7ikCNlDyCe1bynFEqcvhJ9Au&#10;dStGidATH0bNdkl7PdCNodxI6j1q3plrpstp5iYII6L1Fa+lCxWZWWBUB4yT3rnnP3tCv3luVlqC&#10;2eW2RvmTuUI6Gt/TI1WJewx19ayb+68mMeVgnIFXtPuJGgHqOlY1KkrjUbF3yzuZVP0qndae8kZj&#10;fOGyKtBjjdu5FQpdSC4KSHjtzURrSWonC5g6hYm0kAjOfTinWbSK4VkIPUGunaGO5CkhWNNaxjVX&#10;ZgAAOMCtIz5xx5ouxlzXv2dohuIDfeWrN3MstqsgXOe57VwvinW47G/EbxytluAOOPWum027F5pn&#10;yKBnv6VVSlFJSuVz86aIbrT4pkLhQc4yP8K4Hxn4fZX3QLlW+YMB0r0eBXBOeBVK9ksnjlSbh8DA&#10;rShNt2OWVFvY888L2M8REjhvvD6Gl8WaX9ptyUByc5A6CukvGSG2JiG0DpXHa54kXT7dlYEv79DW&#10;/I2zouuRRkzkW0WSGRvOdio7nuKgh8mG7KQD94epBrF1zxBc3k7/AL1o0J+6pxUOi3m2UyMSWB45&#10;61p7LS7MVa9kz1HRWdArEkV0lnf+WMFwc85z0rzzTtTmnkVVbaT0A7V0lmrkhi+fWuaUe50qVtjo&#10;b+6mubcqrkE9s1V05prYKilhg561Tim2Sbd+QOhq3aTfvQQc561z1KTa0HzK9zq7C6nWP5u/TNa9&#10;rfNt2vgAisewjnuY8AFlGPyrRisblWDbXx9Kzpuysy3NGpbThjy2PStOC6IA7iudbzIfvKV7VI1w&#10;RESGJwO9a3DmRu3siyL8uKyZEk5rOg1OZZRkl1/lWlFdxtgk8etZubMZQvqmUL/zoI9x3AevpXF6&#10;trl3bXDRBnZT3HH4V6LMI7gYB/AisLVPDUVw27aMVpTmr6nNUlUi9DE0G7m1JSuCG9+BV6/t2jjx&#10;JnPoOtSWVm1ixWNDgeg7VFc3Ml0Tvj6HAPequm9AjUXzORu7V5LsnJ257mp7qzKRIFxkjsK0ngX7&#10;Sd+Qc/hVuRYFh3NgkdPalycrubwejOVaa5gjI3MCe3tU1hdKZAGznqD71Lq0bbjIoXb9OtULaaON&#10;x8oHXDHpVuV46G8W72Z06uuF+U5PfrVyKMTJtbpmsG2uC0e+NtwA6VrW9wVQNxkjmudc19TayYXW&#10;mxuc5z6e1OjjFtHwcY6VK05ZdynJ/lWJcXlw90I9pC/1rWKbMZOMDSs7pri7Cc7R+tdNFYWzxBmU&#10;FvUiszR7NWiEuwZ9auXtwbeIDJqKnkK6t7xl6u0UEnyY2j06Vl/bGDfuyT6VqXey4tCcBmz+VFvp&#10;/lJ+8VFxyADk0UoytqQ5tMaNQmWFVMhHHOfWrcOpMxUqRn0rmfE8ktvbtNGpA56dqydB1mSQYZjk&#10;dzXSo3RSqpu19T023vQygkkmrsd4oGM/gK4nTr9nY/N+dST6jKk23cR7+1Q4ltqx28dwrLkU9ZFb&#10;jvXN2t04jDMT9atwXwLgE4Ht2qHGxLimb6deKkRyGxVO2kBXg1YDcZ4qWhJWJJU3YwahO9Ac+tNa&#10;6MZ7VNb3CTemfSpSsNb6FPzyG+Y45/KpEuVJ+Uio9Vg3IfLyD7Vn6dHdCRt6EAdOaNBKprZmpcFJ&#10;I8YGaxrgS26EqMiteKBmPzNT3sd4ZWA2kYqbJDtfVHMQXzMx4HX9Kvxfvo8Hg9iKsz6FiTcjY45q&#10;VbGSNOOTVKSBS7op/Z3UBjyO5qlIZVJ2nnPFa6RSbtrKfTGeKqajF5PPA9jQ7FbK6IbaWRjtkBwP&#10;WnXf2dE3OuTTbO4Vgcjv0oukjusLkp75qFoxyfWwunzBiREePSqniO3VYHuDy+OD706xheC62qeB&#10;/KtS/h862KZ6iobs7omaUo3W5wNnqbI2ZAffArestRtnCsw4I6sKxdU02aOU7YyQc/SlsmCwqsh2&#10;n0x0ra8WrjjUvGzOrQ29xEQuCKqNZ/vNyMR7ZrPsJlAwre9aEVxtYMWGKzcbC5FuXbNvLGxgPY1L&#10;ON6ZHWoHbzCGj5zUkRkzg9KnQq99GUULwSjA69al1NVmtW3Y6c1duLfzFO3Ab1x3rJuJJoQUkT5f&#10;U1cdXoRUiuWzOPl06GK7aUYBzV/T7nEu3PHTiud8U6urXphj+U7ulO0S8ZXG9sg4rv8AZtxMqDVr&#10;I7eaRSgIIY9xXN+INMivUaZgF2ela9uWni3R8g9DTmtJGjbd8ox+dbUotLUmvFM44f2g0KRb92Bk&#10;gn0FQ6Be3xlmK73VT25AH9KwrK6vbOBJZJC/HXPb1pNC8VW9le3NvdKojmP3ge/eumysZ3bjdHVM&#10;i6jEzTMITuxg9SfrUFhpVxb3DpLI3HzA9eKkLWl7Ay2sybSM8N6c1V0jUvOuTAtyshxj5fT3qWlY&#10;JRbWpcOqzw3q28sKO0jjD9yK1PFFrPqk9u0iEwoACFOK564vGtddjSaMPA/Q46H0zXW2Fx50fGSv&#10;dWFclWfK1Y1jHVplWO1itVt/scjYzhww5Fa0s2LQ8cn0pIYoJGIMIGB2PSmT3UMKbWzwe4xz9a5Z&#10;+87m0Icoum3LSMYmUg54OMVv21w0kbcg7MA/Ws6BVliSX5WZl/hPSpILeUSkxtsz1riqRuwcmjZ8&#10;/wDc4K53AU+GUbRypSqMxmj2huFPalEyxIQ2OffvRGOgK63LEUnlsGhOME5XPatWDUE2gSHHGDxX&#10;OrPmVWjI61oGXJT5M5POBir5UaJq5Dr+hLq8W2O6/A9a851/4fXlrFJLzMRyMGvVUk8mX2xyPSrR&#10;VLuA7l3DGCDW0a8osl01N6nx9rUJt9TkhkBRkbDA9RVU3UsZ2xyEL7Gvafi/8Onmtp9ZsBiRQXcY&#10;6gV4O3mR5BHPevYo1VUjdHNVg4SNPSrhk1KBz8+HGQa9m0+K1umWZBg4yAO1eG2MjLJleo5+les/&#10;D68MlvGC+/j8QauXc5ZL3jvtF1QabarDICN7YJz1zXTxzQpZq6OdzcmuLt7b7bOofCx9ia2pEEVu&#10;0Czs68c1x1lG+hvCVtOhsm6s1AZZQWz2HSrTvGY/vA8ZrmraOILtbOTWpZx74ZMsAMYGawVLm2Zc&#10;aqvqixMxEW7oD0Iqpc3EsO1oWK7utXfKDWqxqSzr+tZGs3i28S4BHY5reNDTcrnvsX7TUSswSQnB&#10;9a2Iltp1y2CQcqa891u/GIZomA75BqOz8TP5yK1xjjoa5p02Eny7nqXlqIsqeo6VAWQttI5B9Kpa&#10;Hq0NzCqyMN56VfuIdrBxgetcyVhqSktCC+RiFdeMdqZDJujaNuR3zV8RiaHaw59qpR2+0nnJ5Ge9&#10;ItSIBCyldnAHbNaWkO4mdT0qqkTRyfLyvXB7VYjLJK21SCR19azZbd0aytyct34q1bPuyGGQOtY6&#10;SEsTJxVu1ZlJKt8p9eR9aV7aisZ3inTpZEE9rkMpzj0rFvLa4ubZopFKkj6V24USxGopLWMwkFAR&#10;n0/WvSoYzRI55wbehzOmGe0tYoJnZ2PAz3rWKSNFhVwwbcKq3TLDqNujAMueM9q1PM+cYXK559qy&#10;qxV+YcbrRmeZGRd3JbPepVkS6QKVxxkir0lpHLlsZ9PeqMMLpK4UDPesOW5ZR1azSO0muI870Gcf&#10;SuW0jWhqc7RrGVKkgg9Qa7hVbc24/p1rOn0C1Wf7baxeXKc7tvQ81pFqwpNr4RlmPkztGatkklBI&#10;BkH5SO1NgtnRtyrkY61KImd84OP61ndXHzWQ+aYxoSylgBniqu6KZeDjd2PrVtsquWHHv3rHlYJN&#10;IuSFbnjpUu9hN6Eeq2V20bLGcLnGM0/Rbe7gtyrjrVr7XGyLAxxKBz706C9+zguw+Udc1nqJQu07&#10;kK2hil8zuasx3wt48Be9TQXFtf4KOvPoajuLVY5hnBHr7Vehfwk9pqImIK5U9x7U3XdP+1DzDwNt&#10;Psba1aXzoyOO2a1WkRoTHt5A6CpjNxldENylueX3cbwl4hg+1YdmSJnKrznJHpXS+KI5Le/dmQ4b&#10;2rNi06byPtce11PXsRXsxqJxTJXYrearcnhqnuLNNQhRTIYnC4VvT61Wh2NJiRRnd+VatuqSTBBj&#10;kZwO9U2raib1OGlbxFps7QyTmS3V/wCHnA9q63Q76MKc9WXJXrzV+WKJZtpi3Z65HWr1lpWki3LM&#10;phf+HHY15eJlGXwkpTv3MuynSSVy2CSTha1tPvbWTNs8YK/7VZup6a1ohureRZAhywHFGlLHct5q&#10;kK5AFSpJWuNqSexq3FpBIrCPoPQ1n2MzWrmGM8H7uOuK14IXiK7mDK3UgYqtdwxR3PnqMsOlVKat&#10;a5ak10Oe1S6czuNhVx146+9cVr006zyLHkv3xXqlzZWuoQb5UKOON69R715tPod5F4gkV2aWFmPP&#10;PrTo1I3KnVcYXZU8O3UzE+YzF1A2sOoruNDW4kUs2WUD8qiXQbYWgaGNQ+OT6VoeDLSaMTrO2wDj&#10;JPFbOKaMPaO6uXo2BUNySPSpYYo5kBkbJzjGO9Sw2yxltzAZOACeoqO7jEF0ixNlWGcVxu+xs3Kx&#10;fsdPhX/WHjOcZrTW3tt4bavsTWK8rKMs+BVzT7lbi3bynyV4H+FNp2BI0X06KSP5WAPrWa+n3UJa&#10;UcqD29K0tPuC0IR8qe4Pap45HRvm5GacXJbFuOhiz2hu41e4UxbeMY+99ay7/wAP2t0iyQ7g8ZzX&#10;XSGG63L9096zfsk1rdbly8THkelawm09TCtHqcLdaTcCSQlnMY7baZ4XHkauJiAVBxz3r0aaCN4G&#10;ZlHTk4rmbrTY1kFzDHxzj2rZvQzVR6JlrV7iQ48naUOfrUPhmGZ9SMNyeHX5Xz29KSLfJGC30rRs&#10;CEH2hcZQ4NK9kdLvN6Gb4zCJdWtmu79423IGc1jeNY9S0uxtY2dGhznpk9Ohrvrm3t73yLho9zI2&#10;6ub+IsVxMkbiFlgjTCZHJJ6mtItWbuRO/N5HBWF7DLLuSI7xywzwTXc634judZ8K29j9lMESJtkU&#10;HOSOhrzS2uDa3+xYSEPqO9a1nqdwspUAFW656VeGvGdwU0/Uxm0eSEyySRq0ec7sVb8ORRyTkY/d&#10;+jdjV3UItUnZxYMZI8HdGfStXQ7e0/smNlj2XW7ZKh9a792c7STsjStLG3+zmSBeD1FVrq0hjBMk&#10;YfrgHqKntbgWFwEVcj0NTlReuzykL6461nOxrGJxU+mT3KO4cmMA/Keldf4I8zQfDU95ASXI5B6H&#10;P9a1NN0uKW2kQOMHOKr39uLC1NtK48hyA6nr9RXLTfvspx1TZy0tjc/aHvobhiFO/JPI9fqa1tA1&#10;j7QpHyIwJHHTNczrdpqNnfGW3nkbT3wAM5BrMv5rrT7aW4tGw45GKmpTblcmNrnUeJJ766Vlt3kT&#10;aQcqeQBWx4Qu7g2f7yTewPzYPK+9cDZeNpxAPNt1klIwzEcn3rW8HyTNeyXEZPl3Ax8v8IrGVOWz&#10;NI8sbO56RPeMkWdx3dge9PtdYYFMrlv0rMmdlsSbkHKcF/b1NR6ddWZi3yZLVnKnaNzqUnbQ3b+S&#10;K4J3oQGHasy00+4t7oyO6mIH9K0rWe3ki3IoOOuDUWqXXk2zIoGWI59qiLJkrliyuG3lF+aPHQ1l&#10;eIZp4WDQs209RWppMKLBljlm561Lc6bHdKfmyvUis3oybuxkW2qyNYKzKScfeA61Z0y6lng3bTw1&#10;U/EEZ0mz3mMvGOpFT6FrmnvaLhFU45Gf1raVrE87ui5IzpuPOP4cUks/mWTR7hvxj6Vdu761TTzO&#10;ACAPSuVvNQZmEkUf4dM0k4xLWmrZWNjfQzb4gDn9atpY3EyrI37t05JJxTJNUupUVYIDGy45HOas&#10;x3M10QkzOr45HYmtZ1ktGc7s9FI6DR4Ua22hRuH3jjrV3y7SRjbt8jkcZPaqWit5Vtgrz0IzUEc7&#10;Sar8wG0DAbPeuXm5rstQVjE1Lw/e/wBsP5F0Y7frn1re0Sz8m32NOZD0zV64hjnQgsA2OeetQWcK&#10;q+3dx1+tOU3JCjTaepdWBliLbQ4xyMdqy7jyplMaoMcgjHFb0P8AqipPUVitDJBqDYjJQ1dJ2V2N&#10;wSex5/qumahBrii1VokbncOh9q6rR7e8a3VJlG8dWHQ1uz7CRG9uueoOKIWkULuAGK6nVTjqQoST&#10;3C2gkMY3BT6jPIoljKvgRr061aEyq3bn9aWWVM7lwT9K5HU1L9myK0ilYbmUfyqW4t5YgGUnBPNS&#10;21wQo3dfpVxZ8p61nq5DUNCpaSFcqy4zzVHWbdrhwyYGK1JVEhBGAc5rE128ltFODn8O1Nt82g+V&#10;Naj7fT02DcxV/Y1Uu9Pm+0c5YY4btUVrqUjRbmRsf1oudZcQOGjOMdauM5plShG24s1mLi2eM43D&#10;ofSuFvNLihvJhJF97lc16DooaUbmYsHPrWV41s/s6NMcYxkAVrJ3MpKyuczpimPbjB9Mdq2xGZY/&#10;lHzEZxXNaRfQy3LRhdjqehOPwrq7G4hkcOy4C8DFCi7jW1zJn1B7adLWdZPmyVY/yrq9BmSa1Qbs&#10;nHpXLeI7q31Cdo0jYNEeGxjn1pNMvprW2aOSdsjle2R7106W1QovWzZ25kVH+U7qjaGSVt+QCOn0&#10;rFstTEhXjP410WnsrZ6g5/irmlTSehQ6y3x8NnFaETBwcntjFVrmRY1DHHNELrs3qQSO4NYuPK9B&#10;pHnnxA0eaeZnjjcnPUDqKt+EJBDElvKwD42n3ruJWimjKuqn8KwJ9Pjhn85YwevQYNbQi6mjMVF0&#10;5X6Mh1iW4tnzAdwPXmsUxSXM+85J9K0PFUd42nebCjZOMYrhZdR1oh1mt5ogvBcV0U4Qi9xyq0+b&#10;lbO6htIntzCQp4xz0Fc7qHhSwvmbzJ0b2qbw/eyS2rQyttYdCT1q7OY7JfMeVWJ644AqZVPe0Y50&#10;ozS0PM/G/wAPbSztXuI8ZGfumvLSI7eZo42zg9a938b67bNpMkYIMhU8A9q+ftUdmvHkxjnge1dd&#10;CTnuczpKlOyOu8PXCpIGZgQevtXW2F4xkA3ELjr6V5hoE0n2gDaTXpOjW8lxAJhzjqPWs6ySZ0Rl&#10;pobUCvIhkB49fWtfTrmxiZBJJ84AOAOtZlq08kS20cWccA4qvf6RqSkHym9z2rHm6ClOK13PRdJ8&#10;SW1vtjymCOwrrdP1qzuIwQyk15DoOh6hMAz5VenX9a3YLG5sZgUZ2yemazlCBvCqmtj0e5htpx8u&#10;0E1nXWn4Bx+GKzNPvpFCLKx68ZreEiyRehHeo5LFOCexzc9nJGxZaksFbblgQfWtdwuearGNc7Rw&#10;PWlyozSsyq8zRy/Q9KuWt8zLg4+p71SlXL4JBP0xT4o8DIcH+lZyiVHzNLbDN98DNAsrXbhY1Pv3&#10;rPzKrfKc1chLLH8xwaS02MlCLeiM/UNJ3uxVeMcVyusw3No3IJz7dK9AV8jrmoNS0y3vkzgB+2el&#10;WqrvqJ05R+E8rvZWFvubB9d1YTPbSMU+0jdnkA9K9I8UeFWmsnIwoC5wK8nvNPNldMojYNnBJHFN&#10;VVewOqr2kjakuxbwCOHn1rS0y6edQN+Sf0NcgJpI7hkmJCdB6Vs6XMOGXBX1BrZUna7OinUTO70+&#10;PCENtyetK8UCybmUflWfol4zEKW3fWttrVLpThthIwAO9LYqpG6uiKPV4YRtj9OgqT7XHfL80DbO&#10;+T0rJGlPa3nyguOpFbcKF0CkbSayc0tjnbc9GWtMtLeZWXaQvXA4q09nb7gF455zS6bEFlG3p3qX&#10;UdtuC2R0zmp5+YvkXKUNS0W3uoihbAPTNcnqfhhrCB5IVyOTkV0Ta4qyeX1I4+tSSX32u2dGQnjp&#10;VXcVcylRV+aL1PNLO9SG+2yOwKnkZrRTUoZrxY1+Y4znNTXPh2S51XdHbusXdumKm0rwzHDf58w4&#10;J6GtY1U1qVGo3FKxr203mwgKCa0ba1kkAZeAetammWNpAgVVRiOp681fDQxkBQmc/lWMqvM9EN3v&#10;qQafayouHzjsc1oLGuMFqiL/AC8NkUbie9TeTBiy2kbA4Yk96SC2SHJBpFLD5gTnNNkuQvHenyyC&#10;wtxOq8djTo5o/L4x9cVn3Lbm7+9Nh3MdtVGnzFR0NNZGK9R1o89lPf8ACqp8xIidpAHeoRO2e1U6&#10;di1Y0hPu780edz83Ss9JeeRxSyTLt46+lRylF7fHu3DBqKeCO4zu5FVrZw0u3dirZGMbWzQ6T3E9&#10;UZdzp/kj5M7c9ajjtyULdCP1rYEi4wTxR5at8wFZMS0Och3Rz4Yc561PeX6QgK2M1fe1Vn+6Pauc&#10;8S2cjyq0LHg80lZuwublRqwTW88PzbT/AFqjd6ZazKzRxqrckVn2TNDB5bZB7Vqac7yPlslTWjjb&#10;Y0cYyOcdltJpFkUrt6fSr8U8LIBngjNaGv2ENxav8oDkcGuEvbia1KwuGBU5Bql7yMvaWfLI7a2U&#10;D5o5OPrVyC4IPLDpXKaVqDNbhS2Ce+M1qQXEaLvZueuaTpu5pcvXeoTxvhCcY9aqTPcXfLDIPFVp&#10;9Rtm5zk/XrTo7qQpuhXKVUab3RDd1aRg6n4Xa8umbaC30wKpy+GdRt1xHtUk9q6my11VcxyqQ/bj&#10;irSXaSyFnK4710U5yW5zrD2XusyvDtvdWsOyVee9bceHXa4xVW81Wxgi+UgEDgD1rNTWWZxgKR/K&#10;upV1YG3szwLUtSvmRbVd+Y/l47YrBZp2kLc+wFfR3iP4f2apdXtrGHZgcbByPwrxaPTY9O1aWG//&#10;AHW0naMckVVHERqLQcoTivIydN1zUrKQ+XN8xGCGHWtvSNYmtJhJGoweWKjkE1galD/xMiY1+Qc5&#10;A4rUtbyzXT5onUeaRhWFaTJs72Okk8YRXYW1RFEysCH211egauBJuD5UoM46V4xp8q29+zzBlzwD&#10;jFdzoF1DLBcLD83A3Vy1qSSG6jctT1DTb+O4Z5UccgZU9qn1VftMKeXsEmOM9DXEWH260AECNJvU&#10;FSK6zS/tVw8K3UDqTgrkd8Vwu6ehrGsjT8MNdANHcbVweK3nt0fDFjntiqUcLQzFSnC4+b1NW1kb&#10;d83I7Vm431Lgu5dXDQMrAtxwcVWMcEkaybBIrDrUlvdBImk4x6d6nAQMrRj5GIyPSujDuMNWKqnb&#10;QxrUrb3ci4+TqAe1akUm8gdAeBV9rO2dS2wEn0qpcwCHEiqcDqBU1uWTuhwTtqTGJnX5gTgZyKWw&#10;uBDOtueBjPXmrFhNjanBJ9aW7tYZJRIVGQePauRl9NB+pRrdaZcxScIUI9cgivkLxJZLa6rc24H3&#10;JCAPbNfYdqo+zmN/mDcEGvCfih4Jmh1eS5jjOyVsgjkYrvy6ootxYVfepbHmHh+0EwlXB3HIHHHT&#10;rW1oVvqFnNCI2ZMuNw/pTrCF9N1FliO5MYZSP6Vbi1QRzFDGcBzmvRm2eXNSOxsdUuoiizA4VuT6&#10;1tRamuCTzkd65uS9trmCPavzqATtqC71S2mWJV3By2Gx0FcrjzBBN9TqX16KzhLycrnGR2qxbeLr&#10;ZoCEIOOD2rkZnjkTy2IZPf1rMtLOS8vDb2rHd0ANHLZGnwq7PcPCF2t5b+ecH0I6YqfxF4eh1eGQ&#10;wMI5WB+hNc/4RgudH06OGYkuw5FdRa6jGCBI20iuVVpRldG2HjzR1PHZNN1K0159JvpCYj0fr+Iq&#10;7p2gyQTSi4iYnPyMDkH6V23jI6dNPDcR4aXu3TFGmCGVQs3PHHODW1Vtq6IqQtOzE8J6aRmSWXlO&#10;wPJrsrSRZj5e7pxnPNc/aQNbzn7OuV/pV5A0TZzgn0riadzalBRNo+VHIEB+bNV7i3ZH3owwT61U&#10;AZ335qzG2wLuOcetJ3HKOug8vhCSuHHoatRQrJGHBB4qlPIGgJRTnHPtUmmzyBWikUZIyCKzaFez&#10;Fu1Kw8c96NNuBtC9qkVZGQ7hj2qk0TQjcoyQSapRVi73Wh0EZC7QO9TbgpwwzmsyxutyAHBOPyq5&#10;u39fXis7WJ8yhrdqilbj+EfpVKyvhsdtylQOMmuj8tLiFoXHDcc1xGueHtTsLCcW8x3iUMmRwy9x&#10;XRCXNo2F43Oot9Qt/s4kdgB9aktljmcyJ0NeayahPHKlkzkbSPnPQ+orstLnZrdFt5fnVela+zsg&#10;c4ydrGy0Aefr9ammtcpiM9qzoblgGduo4q9aXnmR7u1YTdh21KKrNEWR8Eg1cjK+T8yii48mY7gC&#10;Hzg1MbcnDLyPSs5CcdSnKkcylei5qhfaaotQUcZVsgkcirsp8qZl2kUqsskLhhwwxV8rsJxXU5nU&#10;vLEu112TKMZU4/8A11TeSSa2ZWBYnjI61e1+wdssjHdjg+lZ3hu4ZTPbXQyQco3sKl3tcalZ2Rjv&#10;rC6VcLuchM4/Guu07UDe6f5gPBHUn9K4fxbpYu7xmTPr04q14eupNP0xLWf5QDgN/jVSV0miXO0u&#10;VHX2t2sZ4JB4xt9a0mvvLUv1/wAK5SK8i+0KIZFYnkgc5+layzpJHtYgfWsnuHN0L+o2Ueq2Zzw3&#10;UZrz+e9u9MuLi2jkDoOqkV20Gp2yIY/MAxkHPavOPHF1HDdyTq24kcEH07V34W70kXCLtzCQ3Ykk&#10;aU4BJJxWpotzHNKZwp/dnDAV5lotzq+paoUi+SEtnJHWvULG1WCLzIQcgfMCa3xLtGyMOdSlZHSu&#10;bdk80R8YGDWdfNIzAx5IAySO1U1vmnWOBF2n69a04YdsRLN9K861jdNdDA1Wa6mgMUYfk9u9a2j6&#10;ZIlvHISFcDke9aVpdafEB50anHU0zX9as7awN1CUVQOmaT95pDdOU3dstyzobTy5Bhx0NYWpfbby&#10;5/0RcKgw3v7iuO0zxVdX2q7bg7IS5wM9BmvXtFk03+z45QyCQ/hmqq4WUVclvnfLEwo5EgszFMf3&#10;mORjrWcJ40dw0G9c8Njmu21LRrPUYt0Tqr99p61yeo6RqWmszeV50XbHU0qcVsRNctk0ZtxqltAj&#10;FAD+vPvWa+qmNy67gD/dPeqeofJM9xNG0O7+Ajgmi2j/ANDMk6BjjG0cV2QT2RMpbEuq+JpLWAR+&#10;ZudRwSOOvNZ0OuXd9dGZZG2qBgjtXLa9qEc18FUMYosgc10fgxUW0eYoSjtkc9Kp0+WOopVXflid&#10;pY6o11bhbqPLjq3rV+wnSFT9nBGT8w9azrCdPMUeXkMuQdvSi0mEerPvXCMPlIPGfesrXNIvudjE&#10;ymNWHymppbjag3qT71hW2q26yNbnaRxz3Bq69/FlVOGU9aiKsbO5bjk8uTcMgHv2rShZpEJwD6Vn&#10;RyxtCVCgj9RTre6IXywR/wDWpSSIiywJgx2/w5pzWdu/TA74pI1SUgIwBNV7uWS2uEQqeTxjpU2f&#10;QmVNPczNZtWjmCR/KD0A71UjimtUeTd8gUnHWul1K1a4sNyYMvUe1UUtHbTpI7j5ZiMI3YH3raEr&#10;rUlR5WZOnazLbD9780Zbp6Cuse603U9LMdwoIxkexrz+aymEr28y4JGBjp+FS6FJdW/mxTj5FyMc&#10;mrcG9ilUW0jW1DwxooR7ptvl9TuOBXLTpprIywYxkjjr7V3SQpeaRKh+Y4PH4dq4SPTY4JWjZi20&#10;89s04ScUJU4XTiipZs9q7SRAs2eMckCtCysvtkhkjHlT8sB2NSW8KpJ8ijb/AHfStaykt4nUqME8&#10;A46D3pvEuLB0m9DO1GzlSyeRlXKjIPQsfQVFZNutP9445rflWK5mVXBI7e9Xks7QQeT5an8Kc8Wn&#10;bQIUZJmNp9wsM6QtIBxnk9qt30dve7FyHwcmob7RGR1kt3+UA8Gs22W7stQxOpCMcbuxqZVItXQ2&#10;ns0aKaB5iNb9YH+YKf4W9q5zx/4QmOmJHaR7j94sDyD71263fk3EcZ4B6Yq9dTpsGVDA+tZRxE0Z&#10;uje9mfN9tp97p0i2t/bs4JwsmOgzW7outJpt4ltG2VducDt9K9en0bTL3948Sn04HBrh9f8ABEUG&#10;sRXtiec4IPpWntVPcyTqU1qrl/VLqaSFArsA4xkDqCKZp9rDZtiabcH5zjGDVi4tdSsjHG1sHQjh&#10;lwR+PpWta2UUkB85CyOOuOVNL2nu2Z0c6b3MJb/7PqSxb8c4DKcgitXVLtY7VJJOM4HHSuZn0G5s&#10;9e3FX8tuVbOR7VNq8lzcRi2WMsQecelZppvQqNRNM6/SbyF4E2TZ46ela1u7JMrhuDXl+iTXVpeN&#10;FM21OPlPf6V2J1CZLDfGpkI7e1ZTjZmkXFo6bVrZbyyLAK/PKnvXHf8ACO/6aCrOmDuAHHFWYdbv&#10;E2tINq44bFQ6x4jjSDzIfmmxwT0NOLewpwjLW5bu2jhgW1J3YPfrVu0tLSGEOyLhucvzXH295ean&#10;cK9vDmVTzluK6OHTrpiguJevQHt7VjU30MrxbNqJtIjjxtwT/d61DBBp4cGNvmJ9aQadEgAbk+tI&#10;1tFb/vASQOTzQo+Y7R7GiI41IVcjI5Irnp5pobl4WXa4bg+ta8N0rRhVOewOe1TyWFteKHkHzA9R&#10;2px03L22RnWl9IyeZksfypG1DEvK456HirqacYG8vIKdj61DqWmiTDpwwrZcpXO2T2uosp2luD1F&#10;XGuN687T/tCsIwyNH5cg7YyKhhkuYVXcxJTjLdxVclg50b0lxtI3KDx3psk6SDarckVk3TTFEmVi&#10;pK5IqqtywYDOMc5qfZsNEasvmJ1PHWpFuFwNpOapRzSTqQ3OB19abb7gxzR7NBzamxbzK3JY57ir&#10;sEnQZNY0bbcADhqtw7vu7uO1VFA2jWR/mIBpJrWG4iO5VYk9xVHzDHjn5s1esptxywqZoV1sYV5H&#10;HbloyoUA8cdqiijt7tDFIoYenpU/iyCV5gyBgF9qy9LLJKG6nNTzaEqS+E6HToFtWWNRhc9+1ZXj&#10;ld1s6tIApTj1rXhkyhJ69a5/XPLvRLBcS7JOiAnFKE+V6ieqseJ6rqclpqR+ztjDc/Wu58L6/b3F&#10;p5U0gWUL1J6Vw/izR7j+03SEMp3YyB1rp9M8H2ui+HJNW1O+MbbMnc+AB1wPrXqRpqoro56dZxbj&#10;Y6E3mmyS/u2DSdG471Hq09r9jR0kHmBsMuO1eb2/iWzhMhjkGSflwQcirepa7HJbxCNgpZckE5zU&#10;SpyvY2tHluel+HbiGSIuyKTjBNdLZXuMR5BXoOea8f8AC3iAw2TLIjM+7aMdxXR6V4iuPtSr9ndh&#10;u5IHaolQkhqUVbU9J1GP7RYvtbDY4zWZpk5jj8p3yR0P9KsxyXMtoPJQhSO/eqMVvKlwWlUqB71M&#10;UktQnOz0Nhckqyk+tPkkVe2SetMt5I9nBzj1qC5uY1bHGfc1z1KqvZDUW0aTNALfLqHAHQ1VmsrO&#10;/smUQqA3RgOhrGuLiW6uBFGCeegNbNkrW0Sxtkj61m0xSpxlujlbjwvNZyufM3pgsjf0rifG+qSW&#10;sPk+USex9PevaluBITFIisg9a89+K+ho9o0ltGBuG7IH6VCk+azMpuVKPuniWtaqXttrr856g9q4&#10;uZGmuCAOp4rpNSty0zK3O01li3/0kKgxzXt0FyxMpPm1O2+H3h+GdEllC8da7eX7BpkGFUbvX1rj&#10;vDmoLZ2yx7trdBnqakv7qe/csFb0471zTUpS1OjljCKfU7XSPEFmzKGjRiOoA5+tdNc6jbzWwYEf&#10;TI4/GvJrHTr6N1b8a6G2+2tBsfOP72ehqOSNzSE4tWaO70W6VifugegrVljSQ5OPwriNGa6hdSzH&#10;GeCK6UXrKgLDPHJzScTVcriXWt1bpSxXF1HKIto2+tU4L9ZG6960baWPhiwxUu5PL2Lh4i3dSaqy&#10;OAD2x61c82Ix7QefSs+68uPJkYlT3FK2gmc7qNzcG6IRmKg1Z026lEnzHvS3ctrEWeNhnHf1qKwm&#10;gf588nrg9KTSJSd7G2JmdR2HtT45WPAzVWPsFH41PFGw5zwaztYqzRbVtoO081JHOwIyTVSYOFyG&#10;49qYrNgbjSsxKVmajSCaMxnkHqa57XPDGntE00aEsAT0rTgmCt83StOHZImCQwNJKzIqU1UPIdZ0&#10;C2aJst5b5+VTxn2rFgRbe4WFSMZwR2r1bxZ4aOpQHyDtI5HqPpXm2o6JdaYyvI5kx3I5BrvVVOFj&#10;mi/Zy1N3S7fADBcH1z1robT92AzOSCB+FcX4c1Ka8uFtk6q21gVroL9rjBRd21RnIFYcrlG52+2j&#10;0N+OSJ36An1pt0+3leCOtYukStghwcj9aTUribzflbCjrz1rmas7DlZq502n3SqoLY54qxd/ZLld&#10;rtu3ds9a4+1vWZyu9jjovpViS9dAGO4VSpsWjWpqxaPpyzeZuI9j2rTjs9OhTdvX25rj/wC0maUg&#10;vk5/iNXvPeSIbd3+FVKMrExpwitDorua2ZBHHgN0rLu7WGOHzEcluvFZG65VuN2M9TUkty0a/Nz7&#10;UuTQydr6Fu3vnjkw2cfWrxuCcMpzWLZSF26AY74rQ89FfZ0J4rWMV2NteXU0VunKBfapoZGLDJOK&#10;5+S4lhlChioHFXEv2RPvNyOvpXRCEXuRc6BDuU+vtVKf/WH+tQ6ddea+5+B6083KPOUVSferlSvs&#10;JuwkmMFumBUK3SxHhlPNSXrAoQAd2OKx5Vk80Fkz7VCiqb1HzHSm6RrXcy9Oc1mrIWckDv1qM6io&#10;tfIkAA6YxTbdlVQSxwemaJrm1Kjoye4kZenWo4C0vNR3EgPyrgg+tPtNyjvisuXsPm1JjMsMgBXo&#10;KtrcoyAhvpzWVcMuWaQ4wetMspEYkCTiqd7WEtTZWQFc4I/WrCSoqjc1Z0UmSAGyR1NPupFUD5h9&#10;K4p6FrUuvICeOT70LHDIhJAGeuaowyfLznk1dWQbe2OlYWaY3FmTqOnxq2UyR3GMVTgmW1+9iuhY&#10;LIu0n8ayLzS/Mk3K3Tpkda0jPSzIUnFladxep+7YgCue1K03MyybWOa6FbXyUbb94+9YOo6Zqbym&#10;WOTC+g61UNyKsl1RjrarbuApYc85PWr9z5RtSocFiKo3UU0f+tYhqgaVi6rk4rvitCOZWsN2OjDn&#10;AxzzSrql1bt5atuX+VSXheILlQwxk1S+1RqN0ig89qcVYq9upoBBMPO3bXY81ai/dj7xP1rBS83u&#10;TGHRR/eqWG/l5WRC307e9ZTk27FQkkjRj02a5uCykMKsNpMwIEKk468Vc0m+WNQsyH61JNr1vBKV&#10;RWY+wzUXkiHSv1OnibIx2J5ryf41eFWa4j1a1X5cENsXnNetvCrfNH09qjurSG8t2t7qMOjjByOl&#10;ctKr7OfMjsUr3iz4/u5pI5TuY5PFMsAzSbscA13fxd8InRfELJbx/uHG5eOBXCzyNDHtQEHHcV78&#10;KiqQTRxVoOMuVmhrtmx8gW6By4+mDXV+B/Cd9bEXc8jKnRlxwa5fw/q3lyxveAukJyABnFemWniu&#10;N9MDRgbX4wR0/CsqkpJWsYOn7SSV7I3LCVrWeMRxbwvByvWunt7lpgrBQp4xgZxXm2keIWmu3RVG&#10;R+tdhpeqhrtrdkzkAjHYkdK4quh0R5U3qbX20pc7pk+Q8Z6kGprhnYpsDMCecVEfs7Q+XP8AKHPy&#10;nqTTLQtbyiMyFlxxms7rc15mS3huIYvL2nB5q9p8km1GO7bj7tSL++izkZ7H+lJGWiATZls8EDg1&#10;PNdA073uWTJMso8snB698VoJia12SYzWdHcAEFlw1Xyf3G4Y6VlJjT94jtV2vtxgg8e1aNyVlixg&#10;kgZyO1Z8e4yK3Q89qsXEn2eBmJ/hrKbZSvcrXE32WAzM/AOOfWsbxz5t74cF1boJpYx8yKefrW1c&#10;pHeaUYiSC2DketZ82n3Vns8sh424YA10YRLmTkxe0cD5zvL54byV3QpLk5BrMTUPtOpIjYHmP1xi&#10;vTvH3gib+1GuI4womOVULxWJP8LdQktFnhfMhHOBwD7V7U6lNLc460nexP4Wt4YYpmkdXyuOv3fe&#10;s2+jW1kkm3grvyvPWs2x03WtN1EwvG6ggq+7OCO/0q7b+H7jVJJYo7oxCI8qemfSslHW9zODUUyx&#10;ZF7hPMjOT6Guw8FwQo5kIPmbucisfwhpsNi7Q3pJct9Riu7t0toH8qKBV+QFSOtY1ZNJxKUZT6G1&#10;FOksgDORwBkU+8jjEgiUk8dT3rMVmt8SFVbPNTtdAXCMRjj1rg6nWpWRVl0uZ1b5gRngelXdKsLh&#10;SJJ4yMe/FXlmjMI5BYmrsyrLbxoML0PHerdSVjH2d5XZPbKqjjAGKkn+ZGHHTjPrVC3ZopwjE8+p&#10;zUs8zR53ZVTUre5vFkkRfgHOc9qWSZmbbt5FQafd7pirNhc1LeLPuLW6g/7VUS9tGXNK3YkEg6kY&#10;5onuhFKVKZIH0qG13NEu/iQfzplygjB3E/XPSs1EmztdmpDcBrcMow+MgZpgPnNjaQfSs2KQ5jYZ&#10;xnkVoKxjPzEgetK1jWOqHXqm0KsnQ4zWjaSK6pg5BFR27xzw7ZcNnoaYyvA42ZI9qmVxSVjUjkwQ&#10;pX2zU0jRyxmOTDemazo7jOMjAPFR3Lzb/k5HrWLRKasc9rmjRRXTv5KsHOQfT6VXsbNo28yIvXXR&#10;XCyIYpYwwqaO3tWhARdjZrWOI6Mhxu7nP2U7fOk3YkGqd1qTafL5ZT5WOQfrWzd6fJ9pfauUYZBF&#10;ZFxMM/Y7qMFR0J7VteMjRTsjTspxcRh1bDdxWlbXjhtknC+tczZS+Vc7FzhuBx3rVjuJIwCwyfU0&#10;uVbCjJdS7qyiR0kQduaoxSGN8srYBq8Z42QZ6HrVoRwXMZC7M9MgUabFNXZi6jeQzL/qssBzjvWd&#10;a28DM8mzY2M8960p7MRzMrLjnjmqkytDhsggdqr2aZEo3aOVvLqN7iT5VbDEcjH4VStlW4lmhl2h&#10;Q3GDit6+trGQzzBQrn5mwMfjXGajbXI1Nbm3kEkTL8205zVeysE42Vzp7DT7W2mWQS/QmhNQiF1c&#10;QzHaUPGO9Ykt0ZYVaOcKwBwWP865G712KO4aOW4zIWKtg4xRTw7k7sXJGKudTr96nlu0bbscjHeu&#10;ctZV1lplKMrngA88/wCFatjLpt3aKBKC5IyN3b2rbtYdLtriFkKqxHJxXS5KKsiZOb2Ocs9PvdPa&#10;MLb98Zxmuoto7u1s/wB8eCCxzXUwW1q+0mIOAc59qwviRqEen6fMygBggxgdRTp1eZ2aFCjK976H&#10;N/bgsgkRgCrelLq3jXT5GSyLMkxwMg1wlpru61kumUqpJzz0rkBDqV7qbz2drNKWY7T2xn1qHRU5&#10;u43XhTTZ71YrLcQIsRDbznJPUe1bC6BZ3Nr9nuWXrxiuA8B6P4rW4ja4Vlh6jg8e1ex6bZsPnmT5&#10;1HIHSuaVoStcKdaNVe6eN+P/AA1Joi/arFmMQJYsB93vmn+DdZn1DTknlugqJjAzXe+JdO1S8tNR&#10;jjj3xyIY1B7A155oHgPVLESZLgnBCjoDXbzxlDV6mNSUaUlyne6HrE4kDeY2wN1z1rtBqSz2i7sc&#10;9ea8kufP0azJIOV42kc/UU7RNZvLoBgW2q1ckqabujphNKN5HpOu+HrXULQsiR54PHNcpdaDPJEY&#10;Yz3wDjkV2Xh2R3tASxKfwmq/iBpLPLqMFuBjtTo1uR2ZnKMZq6OCHw5Q+esyhgyZD91P0rN0/wAP&#10;ah4ceSC4zNaEEq390dq9F8P6s0wkhucbgMZPer6PaXO61uFEiMpXnsKylVm5PUmOH6xZxuiX8K2z&#10;7sH5uAat+SJN8gGFbqK5XxrY3Whauv8AZrs9kx3bcZIHatGx8RW0loqs21gACM1rytR5jWKXNykC&#10;3UNlqEsUsoyfuA9vatnSp1ndZGY7emT2ryp11G48Vz3EMkr2ol3LzkAelepW2w2UbAlWK4b3q5bE&#10;86cnGJ0tiPkwJMiobh5oX3HhM/ezWJa3E0ZKJLn2z0ro7eWO7tRHKgDEcGsmzRjdPvCJAGPIPFdA&#10;ZI7q3DbVLetcvbQMpZScDPT0q/BKy3Cwq/zYyOalJ3Ki7rU2N7JEoX6GpxGsybcfMRWU91JFOQ/+&#10;rx69KsWN0Cd8Z3KTVS01KSZn3OllbktKxKA59hS29qjSl5djL/ez1rV1f9/ZuYR8yrxmuLhvbmOV&#10;4wCGDkEZ6it6NRPRmFRRjudq+nCaxdbckFfu4OK53xD4fEWnLqMbhHH342OPm9B6119jIbezjbb/&#10;AAjNcz8QLWTV1iVZHW2CHKZx8/qa6KVKLkZuXu3OA1S7uNPjD3EbRKxxk96TStWaa2dkLFV6HPWo&#10;dYivl8MzWs0cji3cgE8nb2NcxpusW9tCIYsr/eB9amrh7amtKve2p6TouqmYESdq34bgZGO9cNoZ&#10;FyFlX5TnoO9dDHNIrcqSK5ORM6YyZutdSRqScmkjSO6A8xc/WsxLgyQnBqSyvfLcKynFZyiVKzNm&#10;WyjkA+UZHQ9DWPa291Jq5VWYxA8q3er39qfvgqHcDwRVjepJZSElPGR1NRFuL1MZR7EOoBrcBkYh&#10;ccjPQ1lSXe0b5JFPcZPBqv4ov5LeI2vz7sjcwHvXOal9q8iKPeWQ+pxWnJzfCRNpaM6SXXrPaQxB&#10;ZR83cCq+m63594sa/wCqzz71yGr6ZdIIGjDZOA2ScHNadjod/wCdC0OSAfmwcVDglHcz51e1j0SP&#10;7LOiiSNWX3rM1GzitrtJI41ZTnI9qktbOaJlxJkdwx60mvNcW/ksIyyAenQ+lYxbWxTSOW1mzd9S&#10;jZE247qO1dHpsEK2hDEZxg56EVLazpOgk8pQR97POKz9am/cyyx5Q9WB7iqk2zVWWrJtdvdOtdHk&#10;8wZG07VHX8K4a2t9U1Ly/LiCWid3HzEVcli8y3EszSSGUjAwcYrYe6NnYxAxsiYwCFq4ya0InJT0&#10;TsifRmsrJhCnyHH8X+NdXBKssY3KpHbHNecS2moXF0JIgfKPQ5rsfDcdxFCkcrbgB1IonBLUIzjs&#10;jXE6ltkilWHQHuKfcRJNauuAcjircdtFcRrlsN7DmoHtWt5iyksOnNREqzMaK32gLyoHatCDzFVe&#10;WAB9aj1GXySGBG3+I4pLa4VwSHGO4qnG4+WxoGX91k/N7+lQxzBuAc0jrvhbaR6Gs8SGCXBO7HUU&#10;R7CUmWrmJjIHVwB6VA8ibT5ibz7UqziQFxwtUJmZn+QthT0B6iulIp2NGRFntVKKfTHes4WpkLAK&#10;QfWrUNxtCkH6CrMMw3di1Q5MOUowQyRtt9uacrNFPtK/ia0MqMt3x2pweGQhXUH0qVIlRaKctwyo&#10;VHQc/WrWmTxuAsmQP5U+W3hkKlRyDWU8y2928bbVK/MM9DWsY3WhT3OgLRswycitGBVaMFeD6Vyj&#10;6pbF0RZdrHpnpmtzStQjLBd3Jx71rGlpqLS5e1Ff3O1lByO9c1L+7k3bentXU6lPDxjk45FZT+U5&#10;OQDz0riqx5JGcr3K1ndKWCn7xHHvXM31hu1aW5lm3Evzz2rqJrWMIzQsd56DFcrcWt8JizKVL9c9&#10;vapilJiktFzGFqtna3GvKspYRR4fOeCQa4T4nahqHia5+w2aEWsR27AeDj1r0TxPatbQDgmXADGs&#10;O4jhskBSEZZc565r18M7Rsjnmk7q9jx6Tw9fQTqojLk4BxW1H4e1WKGKdldVB4BWuzsrhDdbpItq&#10;hsgVv6vqaGwjh8n3x2FOtUcXoEYNrcyPCmlsY1Zo8MrfMGFd5pcMCyMwUHoeRXH6NeJvOZNhx0bu&#10;K6K0kkPzRP8AXiuWriJbHRCnFxuzt7W8HlhWPOOg6YptzcwBWdvTmudiluSF2uffNPmkGMOTyK5b&#10;tstWI7+4mmcG0LDB/hPSprZ32/v0aQ+pNOs4mMfmJkcdzWZf6lNFcGLyDlepHSolHqOLV9WdRpy2&#10;8YEmV3dj6CtAzQyKF3ZI9K4K11bzJAjPyDxW9Z3aYDBuMdc4+lZSUrHRyK2h08MUZJK8k1V1ewj1&#10;Gza3k4JGAaq2eo44Yc9jnrV+O4EgynNQpNGM6aeh4B8QPCE2kXMkwU+Wehx1rzBpJI7ttoOeOtfY&#10;Ot6Tbavavb3CjkcE9q8b8a/DqOxkeaPYUHOV7V6OHxn2ZHmSjOjK3Q8wtpppWBZjn1rsfDl5Ci7L&#10;nqT94nA+lcTq9xJbXTWwBjVfQYJqG0vJkkU+aenXNd0o88dDppzW565HfxsNkbdD9aJLllkyoyMV&#10;y/hrUIZoTI78qOcVtRX9rIgD3Co3TDHBrm5GnqbNvdHV6PcKUXOGA6+1dAZLd7X7mWArze11LyZc&#10;KRt74NdRo2qR7hvlBDc4J71NSVloNzuguvta3W5NwjJ4xWtYPc/KHyRUct9E+GUZHsKtWVxC7Zzg&#10;+/FTz3RMW1pcv/vIlDA8VR1a7byzjt2z7VoW4WRsb1+lUtVt7cvtLjPoaLlTbtoc5PN5o2Hkn0qW&#10;3AjAxmtuC0sig/dqSByam+xwSfdXgdMdqTdyY3ILW6ZUGe1XlvFwBmqMtq0aZXnnpQke5enI5xU8&#10;prz3NeKYMuccelEmAuV5+lVLcOqEfjUkbtkD3pWE0WEG7GauWn7puOPxqCNMDPJyO9NaQqeelDRK&#10;0epuQFZB94c1na/pdrcQPvjDAj06GoYbtUOecYzVyLUIpYirEAMKIpp3JqxUlY4nS9D+wzyXkUYE&#10;TcAkYNOlutOjbdcXQJ9FPFdzqNlDf6etunyrtwTjGa838Y+GPsUYETOmTkE8iup1I/CjkjJU9JIf&#10;/alkzN9ndQm7GKzNQ1KGafyxJnaecVzMW2GUh5fLceh4Jrb0rR0uJTKZdzkZ9QKl0V8TOn2jaVkW&#10;rC4ijkwoJya055DKowaymsHhuASGx/KrEjNBHliRxSWiLUk1Yhv2jhmXdy/cCrlpqT7NhXaD6VhX&#10;s/mMGycjpmrGmeYQGb7lC31FsdOszNFuwRgfpWZN5k9xxnHoKuIzyRAbeR+tT6fG/mZZcc03FX0Z&#10;m1dkMVw9r8pXK+tTXDh4vOHWrWoeSVIPOB3rLupHMQjijDHtzWnKkW56WZYTZcRI7OBwajFwiDGc&#10;gVXEJt7MySSbW5+XPas2e8aS1LY69KmKbncV9DqYNWt4kCryeoJ7U+31S1L7mcKe3PU1yNpJth3S&#10;dR6mo4HSS8PHBIwK7LoG72O/t7yORwcZz6imXzKEDbc+1ZLTfZLcOzqAR0rKuNaG4lpMr7muDEOz&#10;NFbY1ZP3zKI1ZSTVtbeZCoLArXNJ4gSV/lbBH6Vat9Qmkctuyo/lVUn7pPKk9zongZYtwx0p9rN5&#10;cX7xuveqqXytZ/fxjg1Be2d7eW4ZC6Crpy7iqLkC7kNzIyxyceo70WFlLEwJYkU2Cxls4l3/AHz9&#10;4+pq4kkuRlSCaiq1bQcLPdluABXAJGfWjUTG2AG+b1qFZMPlwQR1FVLhmkkyhIx0rKmk1cuUrMtr&#10;IyqMH8atQTHZluPpWckuUAb8abd3scSBAw3dx6VztJyNefQ2FvI8Nk9Bio31BFH3hXNTXi7eG+pJ&#10;qm16dpZm46cUqkFfQ57s6i0vIbh8KwJz+VXyI/KI4B7kVwlhqMUd1ncVPrXUpcebAGU8Y4Oalpop&#10;K8dShrllE5yqLnHUday/7JUxCTByOeKuX+obH2swU+9QHVCsBw/B9q7qHMkjHkjqyhf2qshWRtuP&#10;U4rnNRxajKxg+9bmpXLTAsCrdMAVR+yy6kpSOPOPTtXU4O5m31KFoJLrC4CH3Paup0vTrfyFXchf&#10;GcmsD7NPZ3KiXhcjPY1pz6nGtusMJKt/WsakLs2hZxua11aq0flR8kf3e1c/NLa2cxRlJbOWJ9aq&#10;6prN5Zaa5i+eQ+p6VxUOtXFxdDzpSzE8g9PwrSNBLUmE1zWR9BrceShZmGAKsxXMMhwjBmxmuMtL&#10;64utQltmUAdQBzx71reG5Nt7IJIsBeFJ9K8OUGldnVKolohvj+xtLvTo5rqFW2fxHqBivAPGtnpy&#10;XDNb4B9F6V9N+I4Y7rRpV2hgBXiXirwclwTcWecfxLXq5bU92zCv8Kdrs8fZ2iUjAGa6DwOtxfTm&#10;38wKq/MN3p3xV/WvDa2toJGIEgHIzWdYXyafCqxLskB5bPUV6FVXjoee1J26Hc6Ppsmk+IHFyg2S&#10;Rh4z6qa7GzFv9rSWJQztgZrkdD8Q288duL5RIFjKq6nla3NHvLGa8SaG6xGoywPABrzpQd9TSMUk&#10;2jsNRhjmMbLwyjcB6GnW21ruONh/CSMf1rNMkqgXMIZ05yQd3FTw3kDSq0bgP02g1m7WsdOjRv26&#10;shxj5c8Yq5D8w+ZOhzWfbT7fvNuDdK0rHoNxyprnmO2gTwCVwQvWmTPPBKsRI24PWrscg3bcVmeK&#10;JCtuGjB808DHas0m2Cjd3LdrN8w3+vWrGswi70aSPJDgZO09u1cp4fnvbhWSZSo3cFuMit97horO&#10;T5iSVwBmm4WkjOjWvLyMDQNYnaGS3mz5kBIJxXRDUZPsqMsW4nt6CuE1Cb+ykN27Mokfkmr+leIF&#10;mj8wP8i9B6/Su2dHls0i4ys7G14x1y0S0twyBpTgKrDmr/hrUetvMBj0x0rg/FOpQ6je2MR2iXeC&#10;mBx9K6u3tZrdIrpRz3U96KsEopBOaU0jU17w9balMJ44Y846hcZrlU8Ivb3lxLHHsL9q9C03zPs6&#10;8c4zyao3RaK+WRyRGOox0rShVjy2ZnVgp+8jzDXdB1C1nE8EJ2HqQOap6TLqNpfSSXqv5QXIJFex&#10;X1ot3AZIWGMEY9apaTbWd1A1kyxSFBjlckH3reVSEoXMZRkmrHF6ZqMN0pEh3KDnnuPSt5bWzvbc&#10;PGxyBwB2qvrfhu1sz5tqCnPzKtJpzNDBuh+cDtXHOlb3ka2d/eRoWeniKBfmZnB/Cr0ZZUAODjpU&#10;tiyzR7lwfoaLiEpyMn1rF7miQ9FjkUMVCkd6WWKN0Mcg3A9KpjduCjjuamd3GG6hanYuyZFHHBAQ&#10;oUKc1P8AaUhba+Tmm3McVwgdScjpxVWSSNsJJncDjOKpO4uVLY2laMqvy9ahnTfKPm4piRuqjbll&#10;I4qo9y0cpU/kfWqhBt6BzJrUSYzQ3WxOmOK04GlnhCyAH3FZH2mSa8RlQMB1x/KtmGXb249KuouV&#10;GcZe9ZFm3Ux9gR7VbSTaN3Ws6C5EzNGvBHanCR8EZ+X+tc9zXRmg7xSSDjA7U/aY7pfmzE4x9DWZ&#10;FOM/vPlNTvLmHcG+6eKmSvoS432L88bRHHJXGc4pbadGAz1HX0qOzuTJEP7wNQ30bRz+ZCMbvvDF&#10;Z+zEolxJS0r7GDADlarXek2l5J5rK0bt6HvUFk/m56hwcVqRuU2KwyTzQ21sD5XoYMNpcQX77oQY&#10;oxkMeKstfQn7yFfXJyM1tXDrJC0LIdrjBrnr/SwICsLMSOnPOapTi3qTogkkjZwEkBB6AGrVnIYc&#10;jdn1rhb26udPuxHKTsz97OCK2NM1LzZELvnA/OiW+hKrRTszfvNVtlkEc2N+eOKr38UVxD5kTHnq&#10;B0NWbzTbO8t45lUiReTnrUD2+2EKjFcevSr9pe1ipTbeiMC9t1eKWHlWI444PtXnc63enXksYkIj&#10;ydu7kV6H4rnNvaDLAsem3rXDXlrLfwSQrkSYJU9+K9ShFOGoNaIz73zbqybyLjy+OdvrUGl+Gf7Q&#10;tWaWPMm3h8dfeuYOoXEE5gdnjuYn+ZWztb/Gu/8AD/iZY7HBjAyvJ/wpVpOmrIhx5mkJ4d8C3kM6&#10;ySybYSevetmbwnetf+YLxhEv3fSmWviOVmG5gBniuk07UlmhVZP4u9cEqs7iVKOyY+0umsykJXty&#10;fWuT8cSXGsObBYNr42q+O1dtLHC7Bs8jkY61I1rBK3m7U3etKNWzua3kotRPMvD/AMPYzY7LgrtJ&#10;+ZCP1Fd5oXhvSdOtxHb26AgDtWrDZLHHlZF2n7wJp1mdkuVdSAe9RKcpdTmWHjvJXFWV4P3aqEHQ&#10;Yq0LqVYGkCgkDpS3iwSBW3Yyab5LKuVbIPaiKXU6EuXZEdvfLMDvA+mKuQPbyAKVBA6ZrIKGOdvl&#10;2g9MVLC+Mdq25V0KXmO8R+F9P1i3KgCJscEdM1x2kaW2hX81nPCF9GI6j1r0S0n3KFz9Kr+IbD7b&#10;YHaB5yj5TWTl0JnTTdyDQBFt2IRg8ipPFVtvtFBxnOAT2ri9FvtQtrzyZkkVQf8AWeldRqrSXNmm&#10;2X5sZ4qXTfUKTi72OIuvOstSPzNhRkVqaTqAuXJzjAzyepp+oW7tahZost7j+tcjr91e6bADZwja&#10;D90cUQhzMbfL6Ha3H2a9z9qjUsvAOOQK4XxFocccs0tjuaFh0Xgq3rW9o+sW2q6JEWby7hRh+ehp&#10;7W7pGZGBbP8AF611S92OpLSlqcD4HkuNP1GWy1CEyQTZKydwfT6V39s0CwEBsYP6Vh3FuvmGRY1X&#10;BJ/Gmk3Hkt5fIJzn0rGpeSujKmuTc6F1t4iJlkBA7itSC6P2YSRhdpHBrB8PW7XMJ+0g/L0BOPxr&#10;bjQJHtXGE7ZqYm0XfYt/aggEjKcY5FY9hrUs/iFtsZMH3c45B71chkMiMvXnOT6U2waC3cuqAODn&#10;HrW8GluN3dlE37pFaDc2ChXrnpWDoM03mSmObMasVHrVz7dDdSeSDmM8EelU7yKO3bEXBPXHHNF0&#10;ayi+h1um3X97rUl/p2nzst15e1x1Irl4NSHyp1YYG6tz+0I1gCyNk9+eRXNezM5RUjat13W4Xdnj&#10;vWdfDehWRcKDg1HYXTTOy27F4+596NWv/sxRXiyCCGGOa6MPiLSJcbqxmywxssvmIPIYFGUjqDXl&#10;3i3walnqX23TWLQsc+X1612+u6n51rJGrOg7ds/Suf8ADGpR6ldvYXTNFtP7lieh9D6ivXc1KOph&#10;KkmQ6RcLY26q8e1scqexrZt7veOeN1TalZQ3Ee3YgkQ9uma597iaN2VlPy1w1IW1R0UpNaM2tRuo&#10;7KINnap64FR6VqEd2jyR5O3gHuTWCJf7R3weZkA45PQ1oaFHHZt5bMG5/I1heN7M0lU1SRYttSkO&#10;oui53KcEn1rpLK4lT5pAH+prnGtF88uh/izmt/SpFEgWbldv5VjN3YKT6mtdQWt7bEvGGOOves6X&#10;TLdmDx5G0Yx1A960IpolhPzAY7VWlcxxvJklMVpRjymdRJ9ColrDJHtZQSPWlsHCSPHHk7elRWuo&#10;RzAMyhB6k1ZtFjcSMr4lYcfSolTfMLTRlxZlDgseM8+1aJubd4B5mx0PcjtXNsswDCVgSOc5qeNo&#10;5rMnzQrR9B60+RKWhSdy7ZWcKNJJGwZDkkdq53Xr+xhIilH322gYyamh1JodwDblbPQ8A+9cpqcq&#10;XmqO2WwvA/CiNKbHNxUNDrVvtOW3iURgnpjHSrqalYyL9nNsj7uoxkCvPka9uNSSOFSoKlBXRaPb&#10;m1uVe6y23rzwKxqQs9yVUi9Ejq4xb7fkjVeMcVUW5aGYrwRngjpUtoqyKXQ8dhRDbK90c4xnBzUr&#10;zHdLZGjaSSygSDIBHFaMLFSQx5qKKNFHBH4VYa2DIH6H60NroaczD7PDNneqkHrWXqGhjeZ7T5W7&#10;KOATWpFE7dGBParGGVcNTTY7JnOw+bCQk2c9xUGp225lkjOM9cd63ruxWchw209/epoNPhMRU9D6&#10;ULe5nynJQrIg2AEjtVcs0VyVIIBNdNc6fNCx8tA0Y53DtWFrNjNIPOUlGXHTqa3Ursm7Q6GNHfrj&#10;PapMop75zxVOA/uwwJDDrzUiF3lA5IPf0q0rllzdx1JptukjRuxAJU/pTcRruBftkCpILhBGcnB9&#10;KTVloVyk0EcjHDMwT61geM90c6Kq7XVMA9ea6S1uonQIeuOtPv7exvI1aRVc+vcU6dVQeqJqQk46&#10;HntjqCTP5M8JZ1ICnrk10MWoy2URLwsPTjrV5LG0hlJSFTnjOOa0447e4jEU8YK9Aa1nir7Ixgqn&#10;U56z1yWaYrKOc8Y54rTS6O4DqT0NXP7G09ZN8KYH930pq2kEbZVW/E5rim7s2jzdSMTyKw64q0Xh&#10;mVdwXI9qUrEcfypsccaylgeD2qDSxieJNKlu2DxbWOOQe9Ycnhu5mjIlYEr93A7V293wMLkmqqTK&#10;p9T3ranXlBWMJ4eMnc8Y8V29xpIdhExxnPeuYt/Fd7PPEj2ijy+Cc9q+iNa0m01azkWaJRIy8HFe&#10;dDwnp1jKGktwW3dcda3jXUviRg41KT5VschayX09yJIrdlB6Lmu/8KR3z23meUfTB61p2VraWsG2&#10;O3jA/wB2tOxkSMBgmBjkDpWUp3Kip31ZBYQzlnWTjn5cDmtFdN3n5v51FFdhpsR8EHkYrRjnVu/P&#10;tWV2aKN9Ce1t4oYQoXJ6ZNR3emW80T/u1LFTzilRvnJ3HHpVpZ4wnXIz2qW2WqZ5xd6Jc296zxrs&#10;HfjrUtutz92THHTNd9N5UnDICO4xVB7S1kJ2AZz1Hai44xlHqYtrcY+UNWna3e0ghiD3xVO9tPKY&#10;lVCjuemajsiC/YioaujWMjqbefzk3LgnvVbVLWO4t3Eqg8c/Sp9HHykcEEcGn6hHwynoaxtZkVYJ&#10;rU+dPiR4ZCX8k0MeEzkH2rkRodwzYjQn274r3TxxFCyhSwUk859KPDOg6esSSTKrP6969SjiHGGp&#10;5yoSi2onkOn6DqnlmOygYsq/MPatrSfCd3NIrXIOf9oYxXt8en2cW0wwxqfUDrVS8txG+4Kuc8YH&#10;eolim9i1Sn9pnH23g2KaFRDG2QOMCmxeAbuOUSrI+0ZIBPSvQNHYFgXOD7VfuplVgVw1Z+2ky3Q6&#10;3OJs9Ma3QpLby8dc8jNUru3vWu/9EQ4B6Y/SvRQ8c0H+rH5VXaOGIGQRqPwq+ZlSg+5xEn9rKP3K&#10;4YA5GOaw5otY/tBZruWTYBjHcn1r0p5o5SVSMZx1281kT2XnS/vC2DxVQqEtS01M/TJS0YXJz71p&#10;wo7A8kj2qGWyFv8Ad3N+FaemeWGBkOKpyVrm6lfREECSSShGU49cUzUN9q2BgDqfeuotLe1kYMMA&#10;/Wq2v6at5b4t9u8frWftFcTUoq9jmrfUFdiu3Poe1WVZvvDORRp2gz2mTICwzkZ7ZrSeEMn3SCPS&#10;rTT2Bzb6Fe3l3EDnNLefc4HJNEe2Nvu4PepLjbJHndtI7UxuV0UEACNuNOhAhVSxxuORzTJZYhJj&#10;cCelSRwtcE7BnGK0hBkvRG/pVwGC5OQe1XNRhtbuBopowQema52FpICAucjpVg321C0rYAH5VnyD&#10;lCE1qcn4m8IwmZpYWUL6Yqjp1u+nr5WSGHRgOK6O61y3kRo26E4BpbeKzuUy0isvsa2pRm9DJU1H&#10;4TCubxZgZPk+XA4qlNG10wjGa6C80ldx+z4+tUWs7q1UyiMsR3A6VpVhyoxT194oS+FrhotyIzHq&#10;QOprY0zRVt41jlXHHeqsHibyflmDB846dqvNr8ciKwhLA+nGa5Kik0dMOXeL0JjHbQ5zgH0qN7y3&#10;UHy8Z+vFZlzefaZSFO0dPeqU0sNuu6WQevJrmd0aq3Y0XuFJO/5gaozX6xOfLxt/nWRqGuQ+UyQs&#10;MkY+lZlvcSSfMZCy980QdS4pJdDe1W8+0WxUN16D0rm385JF8wkjPJzVywZnmZ2kyB0HWrphhlba&#10;+3HU13KU4tXMXG+qM95GWPJYnBpmn3n+lApkDPORgmtDUBFHFtVVYY9Kw3vLeKQ5U59ccVvKcbaM&#10;lNqWpvXtzPcAIZCwA4qhJatLxuz7Gq+naplm2qCSOpFaEDMRlxgn2rKpBuzLtd3HWVisaney+oIN&#10;TxToG2Z46ZqncxMhEqNjPHWkhureNcykbsfKMd62htqLroayTskifPkbhwa6GPXFWNV3Y4rjYroM&#10;Q8gXA5606O8WabbjocCsnKz02Nbu1mdjDqBupN8jDk8DFXmuF3D5AfY1zNs3yjnBHNWrPUAzkbsj&#10;oK3fLOJFuU6X91JjKgZ71BOYI3KgE/hVa0n3sPSl1OT92GXINcN3F2Q3bcbPIkalhjd2ArmNQ8xr&#10;xmwSOxqW6a9kuVCyNsHTnFaVtpwlZVYjJ9aFFbhzX2OU1O4CHaz7fYVUW/jdCschZvQ966LxH4fC&#10;yK/bn61zg0N0uhIu4r1yO1HKuplztvYihMxmViGIB611NrrAt7Xa7EED8KoRRIqFDkYrI1SXLMke&#10;cVcqXNZmiqezVg1rW985Kn8+lVG1C4ljGXOPQGsXUY5N+VzjjNOsrhl+VstW6SjHQxi+ZnX6cyyW&#10;v7yRVb3bFaPhu7XT455XkjYZwCDk1ynnt5RCjtxmtrwtaxzW85uG9xW8KumxbWr5TO1fW2vrhnw2&#10;3OM9MVZ0uKOcLMrbuOD2qWXSrJraddxBOcY4rH00yaYphVmZMnqacZRuTTelmil4xu5oSYUBKkcg&#10;VkaHpjTXUUzE8tnFW9Y1BHnbcv0zVKy1RIroMzgAdKrWWwqUVzXbPYvBNvJNMbmddpIwBXTSwJA/&#10;mL8q9+KzLC5iRFaF41AGMDj3rN8T6tIsB8plyxxXgtczOijTtdyOil1KJbUKrBlfKt9K5maAfaOP&#10;9WW/DHvVLQrxruFUmOxQeB61szokCCPdvBHU1rhpck+Ut1FNWR57430Sa4LTWzMMdRXmmqaPeQNl&#10;4zjHXFe2awJmuVZMbOhGODUljb2N3D5NzbxsfXb3r2Y1LLU56ur0PBLC+uLGYfMSpHKk9q6vTr2z&#10;uLZZI5fIYj5hnkn0ro/GngSzafzNOXytw3be1cPeeGrmzZudpGD9aU4KWqIalHoei6dePZ6VD5bM&#10;yn5R6V0ejaWl1Mt9GQJBjOG6n6VzngSS41XQPs8rREx8cLyK29E+1W195ahk2HJavOmt11CMnKPk&#10;b3mtHqLRyfcIBwe1dBprL9lBXaMcVniGK6k+1SYHHNSW/lxCJC4Cs2Bk1yTOlPU2BnJcDt2rO1W9&#10;tVVJLhcANg8VbWZYZDGQMdj7VW1Gzt7sAk9+gqY6M0TVjJmvx5RmhTCCmy6h5lpvVmXjnNSapBJa&#10;XKtbRlomQBlx1x61lakpmhYRJsz/AAj+VddNqRxy92Rg+MJXurCOLcPLOcjdUVjHY2ujRq0kiPgZ&#10;UDIP5VL9gZtsNypCZ45461cdobSSOKCFcoc5I712za5UNz5mmlsVodIna5iuiFLBg0RI4rvbC+lc&#10;GC44ZACR6VQtNSkltV/dqfbjFaFzbwTD7UUALqATXHUnzaMIR15r6m5ZagWQAHJBq5JeQ8ecoII7&#10;jvXKWeyzvlh3khvU8YrW+0RySBJMqM4HGea5+V8x0wk9mbkUcM0DLA2MjpmsjR1aO/m3R7XB+8O9&#10;O0dDb3FxFJKCTyD7Vi6DrUi+IbvT7hNzI+FcelaezlZhJx5Ls1LuG5uLs7GBTuD1qlJoslqwuI1L&#10;JnMiq3ODXQalLHa23nBD85wSKqG8ZoGdeMZoVWVrCcOZ6swdDM9rq08TFnjc5XHQD0rpJpfkAUA5&#10;7Vhwag3m+YQuc8g+lXHu1kOR8pqJtXHCLTauWfLDMMHBq3DAqxtu5yMVnxysQWGKuabdedGfMXaQ&#10;cVi273NOSxV2eQm09e2aoTLtuD5nPPSt+6jWcbeDXN63b3lpchl+eJu/cVdN3YSWhtWU2do3Fl7V&#10;m+NZVtraKSIEsxwcdqn0ZpHtwfLAK9T/APWqx4h0xtS04xp97qDXVRmoSMFZpmLoNw7IXDE5xzW3&#10;bynO5jXM6bYX2m22HXc27nvmukto5JIkbbgEUVXzMzpzVrF22EMbGU8E9a0LaOGaIlZAcntWOVkj&#10;jw3zDPWtHT4wkW+GTBbkg1ztJM2vcmFliQHr6U6TT2ltpIyQhb7pJ/WpoJVdSMgsOuKswzZXaeCv&#10;ek2wVzMs7G6t2CySZ44IHWrys6BQfm9c0Xdx5O0ttwTgGoormKViGbGD1pO71FYnmWNkUqAGPXjp&#10;T33AKevqcd6iRwd28jaeKlimCYViMdKmw7akglVkz3xzTAu7O7pUFzGMkxtjnoKsWcqtHskAz6+t&#10;ZyiKcbGF4h8P/brd2VAzKOCBzXn9lBqdpqfk3MZVAeGzxivYxFJG+Y23RnnB7VT1HT4rpfmhQt64&#10;oTdrHLUhzGdp0khtlZST71eZfOi5XLeprJ86awdrYoenBxkVfs7zdHlh7HihaGkG1ocj8Q9PlhtY&#10;7hWJVcbgO3NeZat4nSylDZCsibeOpNe66tYx6xE0ZYg7TXzp8WtBbR9QYSBgpOc16+GqRmuXqbOT&#10;WqOH1bXTd6g25VIJx6V0nhS6+0WbQyP2rz9gv9oAnJUnmu0sLdre1ilhIIbkfWujER92xySqNyPR&#10;XlhSwhY5O0Dnvimr4iFuu2FzxgjPY1QEgk8OxtNw5YJuHY5/lVyXRfs8MVwVQqF53HgjHpXmcvc1&#10;U9rI6Lw94gm1CLcw2NnpnrWsupXguY8j5N2CfavM9H1B7WZ3hYMAxAI/wrt9MvhcGKSQZbGeehPv&#10;UunZhGTl1OoS6WeBo920g9KnsWCkBs59c1z8TSeeWViATnHatNZjHFublgOgquRbGiNoxq5G7JU1&#10;Zt5ONoPA6ZrIiuJFkUcMpGeO1aELAMNp60SiU2i08ayZqjd2zRSBlJA7VoQgh9wOVqxIiTrtI5rJ&#10;SsG5TsG3dRg1qQ5ZeelY7rLbuyr90d8Vb0273vsf1x+NZNiizH8QNbWrOHZUY9CeM+1Yekag6Xvl&#10;3HzoRkZPvXQeLtMN4+4DPvXlviaa+sNWiWB/3eMH3NdtKHNEJNJnrMlxayWjklGHpWXdabY6pZld&#10;qjK8f4Vyem3V3dReWzMoY8t60aVq+oabdNbywu8G/lj/AAj61lKMou6G5Ra2KF14euLWSQ2p2FSe&#10;B3FQ2slzHuUzOT0IJre1G5u3kaWLiLOQR3FUFjWaZZduDxux0qZTlU0MuXl2M65mLRlec8ZNU4dW&#10;8tvs20nJz1rd1u1hijMsS5BHOOxrFWwjkl8xiACoIxXRCKUNQ5mb2jzSTSqYuQewrSu45rdjI4/d&#10;v19zWNozG2YKpxjn61rzagZYwp+ZAemK5r8sy4bGfJqTW82Gb5GHaub1DxFIuqCKPPHQg4Jrp57e&#10;1uXUmMDB4x1FVLrw3YSSreIBvU5wf88V1Q5XvsJzmloiXwvfLeL5uGSVWOR6/Stm7ureVtssgQjj&#10;NYXkNp48y2UKzAkVzurtcX5diziQcrt4xUyp/aiNTsveO1bEcxeFlkHAzVf7a0sjsz7WXgc1zvh6&#10;/nt08u8lLIvcj7o9atXF1B9q8xJAVJ4H96uWdN3HFcyvE7/wzfG2twvBZuSfWtDWZvOZHUbnABAH&#10;Yd64iPUo1AWNjuP3a0NN8QRW8jGclj3Hf8Kcabi0V0sTX9paamZPscyI5GPJf5Wz3xWKnh2S0nE6&#10;oykHlu+fStaa7026vBcW7qo3A4I5Hr0rca+t1jVZJI2UjOD1/Gu6dZKJk1qYdtHlnEjH7uFYcYNT&#10;wWdndQzLcKPMII3A8/Wr8X2ZkZlCc9BWVfxyQjdGWXPdfSuZ4iT0NU1bUzV8PNbvIUCujZ2kHBAq&#10;kumyxXQmyzAda3I9R8weSxyfXHWszV55IJjHGxAP3c1MmpmLilsSJMyyj07ZrRtbrylcyAFvpXLx&#10;XcyybpHB9jWn9oLQja2Qw496hKzKUmaU97l94ypzyOuatwStOoikY89ABXPahfQwwBYcGTuTRaa2&#10;lv5bzfePCt1z+FdMYJLmC7Ne+txaDzmAcZyR2PtVSLUXnlKhio7Y7VrQX1vqUHkuyrkfe96z7nR2&#10;tJy8ZD8cY6EVlGq9mKonFXWxfjl2j94d4xg564qa3t1kRo4TgHuTWZaPIEcvGxyuOR0NbGgW5Ztz&#10;ICx5UngY/wAa6KerIUuxRXR2tPNYLvRucY/rWfpdlHHLK7JgE4O4ZrrtS1O1SA2yKfNHBB9ay7WO&#10;SS0bcoDds963n7qC3QisLSOO4SSKNQvY4qa/Fu8qquNxIBwM1Ct+2ZLb7OEZVOGXNZunNKbszFi2&#10;085ryq6tqik0lZnXLbQW9tH5OWJOD7e9K0RP7yM4I6jFRxTsyf6s8j06VatysgCsOfWohFtGuj0R&#10;Qj1PE5jY4OeRW3b3CtFgP9M1w/iKNrfWAyqTn723t71swSSrZxk7z3q3DsNTWqNea58iUOrgAnkD&#10;pVtLxpI9yYPHQ1jPG8iIWOfbvVq0YKNucHGKGgUmXvtJdMqoz7UsFzg4OQfSqcLvE7rIuPSgB2cS&#10;BhtPpU8rQ1JmobyNQN5wPWopxDMjbdpyKw76O6kyGBC54+lLbXLRlI3IB6VLclsPmT0Kt7pckErP&#10;GCyn0qletLDHhdyN/Ousj3N1INTNpcd0p3hcjlSK0hVfUizWxwVndM8m10kVjnlhxWsqr5HzDJPv&#10;0q9Lo8kDjzVyM9u1RrCol2kDGcc1tz6jU31K9rBG0pVC3PvVmaFoomCk5xkVbtraCCYSYHHen6oy&#10;YUrjd9OopuzLjsc7HLcx3BZl3Dnj0rWs5vMKr0Y9KWKOJ1JZceuKqXCNE37vchHQjiiFmyNYmgsk&#10;gl4YE+gParrtDKMbQretYGnPIx8yQc5POK0Jp/LQuOT2WnUhqXGV0TOhVj6etVpZP3oGD9amhMrR&#10;FpBjjPNVZ3jZ/mYL9azlT5Rp3JryJ5Y1aNvmHf1p8Fmn3mHXqaZv4Xb+lWkZmjyOtRrcq1yeOELg&#10;8elUNR0W3uC0qkA45HY1Okjfwtz6VNC553HOaLNakyimtTl7yJbNxhQVqJtSsYYCxIzkYA6ZNdHq&#10;+mxXERkB4IxjFee3+nvDqgG4mLOOaI2kzK1t0b1tdh237EX6CtFZcrkfrWDHvVN3ljZ0+WtCxnDY&#10;VxkHgZq7FxRPcsygv5jADGMU+3uFZR1yKJgkke3qMdqjhjIwOR6U5JWLualuvmrt3Hkdc9KhjtZo&#10;X4cNzzmlt3EQwG5707ztzctg9qhktsu3NqtxaEcHjvWDZ2JjuG8xgBnkGt23nI47VFqNrvjaaLIO&#10;OazcSXe9ybTtkJ5kUL65q3dbJMlcMME5FcZ9pm8x48HCnGavWF88ZEbMcEflUOmzROLOJ+JdzJBc&#10;eXsyD0btXO6D4juoQE3Bh2HevQ/HegrqVg08O4sFJIPP5V5TYeD9ba5f7OxC5zgcGuyilKNmcsqr&#10;pzs0d7ZeJJZCqsTx0BNaYvrq5IVVYZ7gda5jRPB+spNHJK6lQfnFd5Z2otoFXywePWolTSeg3Uc9&#10;ihG1zAdzEkHmrVpqtuXQSSK2ewPStHy0nj8uRAQRXOzeGpIbjMchIZvXt9Km3Vic2ulzrbeaKVP3&#10;eCB6VBdzxhtrMSO2KxL64bR7baFbJHJHeq2kXk998zAgZ5GOPzqLtFuzdjpLW4gG7bGfrnrT28pi&#10;HVdpHrVTzYolI6mmrdoV5x06elOMmti+SNiw1xb7/KkUEg96a8adUIHoKzmKtJx61KZ1RCrMMj0o&#10;1GoovQxyopMc2DVi0aVZfnkDfU1ipd8F1YgDrSxXS+er+ZkZ7GtIUnIptI6z7Uu35+exqvdSQBf3&#10;fJ/lVKKJ5o/vZB6GrdtZnIL5b3reFPl2M5NPQx7trjduEZA9qibfJA2/5TzjFda1vC0O0oMgVx3i&#10;L7Tbu+xDjtinzWepk/d66GA6zm9C+ZxnFdloEaix8704rg4bxjdbWBJJ55rpbTUXis/JjbC4/Wuq&#10;k3JArW3NC9vYUl2OQCOc1VuGS4iIiPB9q5vVJpJJGZmOT/FmrWk34SM5+Zu4FZ1I6EqSehPJoysD&#10;ISaqrMtjMAuV9RWjBrKuWSSNE+pqhqE0EzbgAe/IqaFVxlZg6fLrE249Qt2hDKnbJz1FS2+qW8y+&#10;XJGpU8Vx1/fG3hzDjOOmetY2jaxNJesu4jnnmunFU/aQ0LpzjzWaO21az07f5iqAe3FZF40cSbVA&#10;Vcc+1WZJVaBWkkB9MmsvU3EiDDcd68lxnHqauCi3ZFS9uEt0MrHn2rl9U1C6uzmNWC57f1rZuB9o&#10;IWQ4QVFezWdtbbI8M2KdL+8Q25LTY5h0mQhSxBqe3nmjjZFPJq1FZNdy+ZhuvatCDTI0JMmF9Q3U&#10;iuhySREWzP06eZGO6TmtuVzbwbmyDjJrLvRbIxKtjHQH0qvLfTXAChWkUdye1bQcZLUG9DWtrxLp&#10;hGVY5qLV9KDYdFwM96u6DayOuTGUOBncP5Vo6tZN9kzubf7dqtU4LUmo9DhrMXFvfHKYXkHPetq7&#10;mm8geVw3cjrVC7FxbylpI+Oqk0xL26uj5Sceu0UTkmvdHB3juWkvHACykM9O8wSZyB9KhSzkj3NI&#10;Rv7iqEEly92QJAqKfSpVNtbhzdy7GxWZlHT3qxHcNFODnj1FOtbMtJuY8/Tg1DcQ7Zj6EnpVexXU&#10;lTaNcakDBgMBnjmpdMl2yDBHXJx3rlpwWcbWOAegrotHj3Wwbf07UScacbF353c6u3vI8fK4P9Kb&#10;NqSOMErkc9e3+Nc7Jew2sB/eDJycVkm6e6kJUso9K55Mb3OxjuocEmQD15pr6mFfKk46CuZjhuo3&#10;Vml+XsP6VYld5CADt9aiDcXqTOXY6aK/S4TEkmQBxuqCeOOVCsR+brwelYUbSQPnIx3xV21kkkRn&#10;Xrz0rWavaxnK7Ma8S7hvX/eOVY9RSSWbKu7dmp7ySQuzE85NUvtEwchmyKttpWClZq0ihfQ9iOc8&#10;0W2ngRmRsAgd61IbcTHcTgelQXdtKivtPGOD6VEJ2ZfLy6mfDLH53lsD+Fdb4ZhjWGSUSEZ4wTnF&#10;cb5ahtzOAx6Vr6HebrlLUs2G6Edq2U29EXFdybVpm+2GJXAwTkDpVSBRJcjcwKD0qLxHAsN0oilJ&#10;Dds81esrVYbZFVcuRnPX860pUXe7MVsZeteGWuF+1Qh8AZwOg964fWrCSzBYkDr07V66msNa2hiZ&#10;Bg+orzjxnOl4zbIo0AyCM107aIykuV+6zutK1Hz7h4BJuyvHNbdtFbzMsBbe+CTnoK4S3maBm+zo&#10;pYHkjrXSeEo51vY7uViUY5YMcA149SKUbo2lUcTp7PR41EWVLbXz1qz4gjEckarxhRnHrU7ajmRY&#10;4VPXtzVHXZpmdi3KnHbpWOGTlO5tTSV2VW8s2ok9+pqlaxlZDsH0FSCRvLKooweuadFcKpAZeO9e&#10;tbQncs/ZxcRkP9/HGe1YeraDHexNGDhsnketbdrcp5RZztPbNEM0ar94l87hTTaC+hxmnaTqOktI&#10;sYdQxyGFalzrE8ICyBRIVwTjH6V026NvvHnGaz57S1mmEjwozA9TUOCb5iVFxTsZ994xt7PR1hbP&#10;2jHA6E1seErlNVsoLuNypR+A3OP/ANdZfiHRLO8twphAJHVR3qbw9aTWWir5DAFWwV78Vy16KUbx&#10;FKUtEd5cJuKSZzgcnFMiXjOSR7CodOacRhppAUdP4hjBq9bI0JwwDoeQw6CuJwaRsmnYs2SxSrtl&#10;UbSPyrk7yNYtUuLTbkhuOevvXV22fPPHy9RWV4jsd94L1NxJ+UkdqqhfmsOa0aPLPGXiJdP1b7EY&#10;yvl8jPerdtrqXmiNc+Wqy9Bjr9axviboN5eaitwq7mUdcVyOnX17pcjQMoaPGCj9K9aVC8U0Yzly&#10;ystj2rwtf297ZjgBgPmGe9aesXP2PS3uEbO3AAHavOvBF1NIzMjqiygHaf6V2Wo2vm6dJG8xLBc7&#10;ieorGGGbn5E0qiucvBdapeTvdpJJhW+XNdx/aJt9NhlmzubHI9a53TbdNOhEEgLY6ntVu11XTbxj&#10;BJLgxnIBFdFSjFK9hRcm+Znb6fJHeTJNzG3ljj1pr+HoYdRXVIGxI3DgdGHvVDSnRkDIcjHHPatK&#10;+1H7LZrJuwprhnWd+VGsKTmrSNabbeae1sxwc5U+lULKxfEkEswAYcNUGkapHcxvIrZKelXPPV2E&#10;inb9Kw12N1T032MmXRJLbfIs28Lzisl5zHKjDJVj8wNdcJy8W5l3c4Oe9c7rMEiljFGSrnjApKHc&#10;aSSHwzzqjMmdo9a0tMu1YBtpGe+aoab81sEl6jirUdusK5Rjj3qHYuLbNhXCyb+tZ+uXwhA3bMe9&#10;S2sq7SjsST3Paua8cxSRrFKsxEZ5JJ/Q0qa96xS1TLNhqkluZC5xvPH0rqNJu0ubdTu575NeYR3y&#10;yr5ayEle+P0q74c1S9j1JbWZHMR+65NdM6el0ccpKOp6FqDrHw0anJzzVi2lQW27y8gDOAP5Vkz3&#10;SXMixn5WUYOelaFmzrFgcDvis2iiWKa3vIiFBBB5BHelhTZuCt06VGY8HdHjLdRiq7TNbSfvBgdq&#10;qMS0i0Y3ilMytjd1xT7e8YsQ5+tMhuI5QNzfKewpVt4HkLq5wRTsnuPbU0Q8M0BimTcDwf8AGqz2&#10;6RBmhBPHOeaWKMtA4VuR0NLbGXGGPOOaWyJk0RWM6yZU9+ME1Mc7zjJHtTGhjFwpGFc/zq3tbG9F&#10;J9QOtRdXFzDEnXIz+NPY9WQdelRum5gwXa38VLu2HBXOOlQ46l3uTfaZAgG7HpU8Mm5vmJP41TnZ&#10;Whz0K/pUEFwwGVOazlAzkmT3iQySbZyAwHB6Vn3MUlihK/OhPXr+dWHkF1lWwGHciktImVmjkI2k&#10;cDNDWhDjbVFa2vniuUYA7WwCMdK5H4x+HzrWnG4gXc4HXqcd67u5slEIMSqDXP6/NNb2Em6TZ1+l&#10;VRm4yUol09dGfKOr6RLpuoiOVDkHtXcadbN/ZsUjIF2DLLj/ADzVH4l5ST7Ukocg8MOua5mHxBf/&#10;ANm/Z2umwB1BwSPSvZfNVimYSpqM7PY6zV9ehSFraL5oRhhz0P0qvJ4ou5LPBbco6gemOgriTN5g&#10;YbiWb36mpbWO5VHQjhvarVGLRMqlj03SYor2GI+WE8wdQea3IbcWN6FF3uVVGVzXFeF7wWkyRTMw&#10;wOO9dbHcR3Blm4ZiAOfSuOpFqRFPU66wvUZvJchW7Y5BrUEoRQeSelcnFGvkJxtGMqwHIrVFwwij&#10;Z3GSAD3zWdjrjdnQQ7TtZflI7ir8M+9wpAB7YrM0aSO4gwWwfbpWglv5ewq273NZMdjWs5NuVJ49&#10;6uFHBEi/dqhbqArMzDpVi1lYqV3KUA4OayDUszReZCWNZdtIqXe0kdfyrSgmMkDx+5FcHrn9oWuq&#10;Dy1Jw3GOmKhRuJyjFXZ3l3+8gJXHSvGfiEt3a33n4UqDwcV6vodxJc2RWRSJAOfrXFeKvJu7uS1v&#10;IwV/hbb0ruwGt0wm043TPOovFz2rB9wXHbtXW2Hia2vLCUyqsjsPmAHP1rmLnwVDcSvLb3AZV58s&#10;dhRa6RLZy/Z0VhkHFdFSjHYmnVlfVGofE0cdt5bIwBbaB1/OtXTtQt5RGUwSxG4ZzXOeHJ7a1uLu&#10;31W1UIflDOOhPcVga9d3Wg6pvsWD2krApgdPWsFQXNZG924c3Q9iuokW03bBIGGcGuU1W3ulc+QC&#10;QR8qgcCqVl4ue602HDZPAIJ4JrpftSs8MhjG1wASvQGumyS1MJ23iznbKe8tkZpV7+mBV6C5Vrfc&#10;Tg9cV0msW9pLYYkj2yAZBHevP/EonVBJaxny4vvBeD9TXHKKn8IKUoq0jpIr6OIl2IzjtUkN5FMx&#10;2kkZ5WuQ0u8e+ttwUrjjFbOkW1xHJ9oYF+23OKwk2k0VGomrI6O4WO4VVUKoAFZk1oIboueVxnHr&#10;UU0l3bzRsqBI+uDTdQmuJJomjYEDO73zSjUkrRFJK9yaRIJczBRtIw4xiuQfS411oSW9w+M5AL/L&#10;+tdXC6+TIkgxuHDDsfWuc1C1zNlW+bOQfWu6lC6YT1jsdfDZQm3Vj1x+NULy3tppN0fmRsvUDoSK&#10;h8N3kjSGK4BUE7QRzg1sSxeWdzR/e9K53FqW4nZxKdjG6qWT5mHr1NP1IXV1p4O8oVYf59qtWqxL&#10;KGkVkQnnBq/qEUMtk6qSOAQc/wA6ycry1FCDsZWn3Opx2uPLSXaMkg4IA9c1JdeLbc2yQyQlH6dM&#10;1kzas1pA9qBlm+8PauX1J2W5A8wYJ349zW7opFdD0WxNpbxCUPyw3cnsaz/EMsMkHmIpXHQ55rib&#10;jVbttsRZ0IHXOART4by5nkCo5Y/xD1FZxo8rvcOdJWRckmlkBSMFwTxjnFbehJeTQMrQvuXBBI7d&#10;ql8O2dnb3AZeeM/N2NdpYzRpCzERqqdsdaqpPTYlQlJ7nH3WgapPC08duSF7Y71ZsfCdxcSW7XEe&#10;VH3l6MPpXaQatAxKx5Jzg4PSrUN8jyjy8F+4HesvaSaL9hzbs4G8tZLO7aEebhWxx1NddpCwCzT7&#10;QxL4yd1bMi210D9ohQk9Qev51zfiC2ks2UqxaIngHtVSlzqw/ZuO+xuLYwNFuyNvXpWdfXkduWhj&#10;6+w5Bpmnam32cK6sxzge1SWtkXvTKxGW6Vmrp3KtFL3TDzdz6nEjxMRIw59BXS3UbW77NoVV6Vq2&#10;cYjkUTRxsV5HHIpdYkgkxhAMCuulV5vdZj7KSu7nB6i91b6qVtNrO687ucCtrQNOmkTzGhXJ5Iat&#10;C206GS7MvmJgDueanSVoZ/LSZAVPJAq61LmWwQT+0XBaKbfBTawFVoI/JlG9TtqQX7JdBXmXa/qe&#10;tPu763WdLaTAlfoo7j1rFUlDRmjXYZe2FvesHdRkD7w602K0WMeV1x0yazdWu7yzuwkUe6L8s1lD&#10;Wmj1PazMOmQaapXV0VHkv5m5cuI2ZNpBFNt5MkAtVDU9UhniQR8y7ueK2dIghaz2TMu4jrUSpA43&#10;dkIbhZR5JIzWZqeoTWr+XEM49Ktrp8sdyzAlk6gk06RIiSXjUjHPFZyfLozGLncoLqF08DSfeIrF&#10;07UWuL+bI+Za6ctBGRhABjBx6VWk0yykmM8DBGbqD3rNSRs5T0LuhXRyEkbJ7Gt21lKb84x2rnYL&#10;MoAyNk+wrRSV42CtyCOfakrXKUrmq8qzRncoIxzWGwjeQqvPPpUsuoCEbFwaggdmJfaMk9qHoErD&#10;biOZGATlCcGk1BWW33BeR0qZbxbe4TzsbSay9T1BrmYxRAiLPLHv9K6KbvC5nLRjrWQydcj5vyrS&#10;MIkXuT61XsrdcGRmAyM1HeXEsMnlpkADOQeoNTyvc0jdotutpF8vmqrE55PBNVNV/d+V5fzAms6W&#10;388faOWHoTWjbRKpSRiWUfwmkpu5L0voXir/ANnFycsRxXET3M8Fy28k8/Lk9BXfTWvm2zRxPjI4&#10;rnG8KyNcGX7QxyemOc1pzrqKU7WsR6TcvMNuc5HAzXQW8M3lkqM1W0jQPJuo2HODzXTaqyJhEXa2&#10;BkirhTjJczH7STOfCyCT5vT8qnyOPWor5XTEm7OT0xVWG4Z5ANv/AOqoqK+xal0NWRDJbFfUdK4X&#10;xXaXEUglHTPGO+a7dp1WPbnNVZEjuh5bIGUjniuePusionbQ4jR9RG3yJoyWBxu9RWpLEEi+0c7c&#10;dh0q22ipBJ5nPB4yKmVS4aEqCMVo5dUKMm1ZmB/aZDhM4HOTnpWvYyLImN/NYGr2iwXB2DBPJFWN&#10;JWbaHVmz7VbjdXLjLubBfZN8xP1q1NbtIuUYZrOKsXDNWjHN+7+ToKTDcnt4WVMlst7VdQs0PABO&#10;KzRcbY/vbTnqKuWLfLk85qWrj5TIlhVHwoAOTwarXhigVZZHC496v61EbeYSj5geQBzXNa1BPqFm&#10;dxKFOg9aUaTkYuVkb+n6lE0XMgf1706WWyjVplMat1wO9eH6t4nudFnlgS4LjPTOPyqrYeM7q+mC&#10;ySMBxyDx+NdMMLJamiqQml3PoG21eCa3YLjcOuKznllknLq20dq4HT/EccKJDHIHZ1yDn/PNbun6&#10;pc3sBZFPvimoW3Kkl1O1iuI44ByM/wBa0bYxSKDwWxzXC6WtxPJ824pnn611EN5FZwnzGBO3j2rR&#10;0VKOhmpK4uqaUtzLksCCe46VC2ktaW7GFTn6dapR69LLe7I4JG569jVq81i8WMu0JK46AUKjC1mc&#10;0pXbaZlKszsS3BPY1ZhtWIUtxmsHUdeMk26MbGzggdc1t6G095bgSMAOxq1QilsOMnbc1rext/42&#10;BOO9RatpyCPcuCMdalazkZRslUn1FQXK38cZRhuXsQKmVKNjN1WnqctqEptGPYdCM8UJ88Amik54&#10;+Xp+VSatYhnHnuQWNXo7HTNNtPtV1dKseM5c9PoK0oQstSnUclodDo97arYAySqCOoLc5q5JrVjG&#10;QqspwOea8K1/xHHNqD/YZJYoc5B3EBven6f4jiVlUyMxB5UN1rd2tsaUmpHvVvqUbDdg4xTbuS1v&#10;YjGyZ4IBFcLoOuQ3UCgyg9sZroLXUoVZVjyT34riqK7OrlVrM5vWNNa31BnjXjtVWW62II1IJ747&#10;V2d+qzxtNt3sASoxXkvie+ns7rHkSqpbqo71rTlaJxSXI+U2NQdnjXnbmorSaOH5WO4e4rlLvW53&#10;+UA47c0+0upWBJbAxwT6053SL5IqWh0OoXgYfu5OPT3pdMvC8gjkYtk8DvXJX11PE24qxByR6VJ4&#10;fv5vtuGwuP1rNRvqyk43O8vLOGaAKvy+/euck0aW0umkEmVLA9au3d5OwUws27HOOSaw9audU4xA&#10;+w9WzVuT2Rm3TUrmhql82xVRjkHJ560T6lb7UjDEswxx2+tc2sl3dXccJLJHnBLDtXRJoUDTqysQ&#10;QOeazquNjRVHq1qNllRYs7ucdBWLczBZAZDkZ7V1dzopmhCwgn19qyLnwvf+W/yMVHTjk1zQknuR&#10;OaTtYpLq8UMPy/K3061VTWmkk+8xycdKyb3Sb2zuikvmZJ4JrT0nQ5jIkm33PeumNKDGqvNsXpIf&#10;OTdt+tNtS1o/K4GK3EtVSMBlAwKwtVkeO45Xgd/WrjGK0C9nc6LSdT2lfNXCdMjrWlPcrO3yDK+o&#10;rhrG/WR9oVhlgMnius024SJQoYZx2rR01YpvmRT162XyWZtwA6E1zlrdW9s4LNtJ64rvrm0S+tCm&#10;MkVyF34aud5cDAz26ZrK8V7pz3lCWxUudXHl/ukVicjk1HpswDFnhX3z3qa30GbzsuwIU8jtVj7K&#10;lu6hl3DNVOsrWiaKd3dlsXUu5d1vtQ9TUGrwFrfzkcHJ55rfQ2n9mFSgyRnmuY1IK1uzbsKCcc1M&#10;JuQpMr7kjtzzlvWqkGvyW4ZFYknjrgYqbSrizuozCXxJyOar6npkMbBlOCcnNc3N79pClOSa7DVv&#10;UknV7q4UL2BNF1rkKuq2pwB1OawL+zZ5AI+PWp7WxMabZEzx1xXZCjzO5caiR09jr0khVWbIPYjr&#10;W/8AaYWtlY43EZwK4aC2ZNrrkAdK3rW4Ekag4z6UqtDW5pz861Na3kMjlSCc9KtyJKludjFeMZB7&#10;VSF8kUSqqLuHQ1N9skkt+eCR0ptWVjOSXcoSiVg24ng9c1ClxBGcSSKCBzk1HeNOGKqvyn3rnbmJ&#10;pJduTgnn1rGFOTlqJTVkdGdVRCBEwbnGM0txqEskPy4Td15zWPbRFMKcFj61r2lniIszZPua05LM&#10;1bbVinHYl2aZnznkj1qZY2jiMkfBAPI7VaumWGIhPvYrNW+khU+Yp2D2qqMPeuzO6WhXtvttzc5k&#10;DfJzz2rp7K6+zRjzgc47isLT7xb2YrGoXnqO9WdQMsMihZDt9M/rXRKaTsJXUS9fXKXTbsDBrhPG&#10;UYS5McbZx6cgV1rJFdwbVc+YR2PI/Co/+ETga3MkhlPHBPrVX63MpxZY8OTWy3EiXA3SMcbQvT8a&#10;67TrWS8vVgjXy4gOT71zM2kTJeB1UKd24Ed67fwvP+6GULHOD7V5VV9R813Y1P7FXTbQ3AJc5/v8&#10;1Ulja7hPygH3rW1q4ZrREA49KwZLiSHIx29aMLF7nYoRilYz5bWXcVUYwcE1UuV8qZo3YgjuR1q+&#10;lzJ5pX+8ar3iiaQSdSa9EhjWhVYgwzu6/SrESf6N5jdMcVYjhj+yJwGYc5prE+SNy9eopEJdTLuh&#10;cLE81vjf1JJo0jUkuYT5w8u4RsEY4Yeua1vKWSMYVcelVpLRFbPlqvuBQ2U03qjRgjjmAQ5O4ZqK&#10;bSWWPbBIVIJPBqCCfySFI5HfNbFldRHhiAe1KwvU528n1qJDEHJWLnceSBXXeH5WudHAMmJCoqpc&#10;QrJFIYjhmUisrQo9S024flpUYHC9ga5q9G60Jd002drp8MiqAzZ5qXdGrSxytujYcAjoawtI1S4k&#10;3CXKuT8gx1q8LhZ5PJ6HHzc1xwjKMzZNWOE1bUI7fWHtbrBQOdrhex9awtW8J2mqMslnKqs7jkt8&#10;v/1q7HxFokFxPI8g9gfQ0ui6RCqRJbt86H+LmvZjJmVVvVJHHw6KdIuRC8ikqu7g10q/ZmsBFcPu&#10;eULjuR3rS1m0jnu2jurUoVThlGO1YdlBbwXixySHeV4Ug9K0Ul0MeRRNG9h0xmkKkmM9VJrnZtJt&#10;pHb7O0gLepqXxXNJolv50kXmRzE7SOx9Ki8IahNeSG4AAQiqk9CpOKikdT4dX7NCsO8lgMHPatfW&#10;LGS/0WS1STaxBwR3rLsrW4+1NdRuVLjtUkWry2s4trzje2AR3Pp9a8+th2nzRNKUlHS4zw1olxpk&#10;b/aLh5NwGcNW7Gywx/LIdvaq0csigDjY/PPJxUZsJGR0W45zuU+lc0n3NKaUdtTUiuWjUZVtvsKr&#10;+Y0bTLndGcMgParFqYxHHHMPmHBx61JqEaLA00eN8YyB6is2u5tFtmejLIjSKMH6VOQrWRVHw3HW&#10;s7TZ/PUyR/KrNyp7H0q3fs0Jh+T5WPasmtSIyV9yta3EiXKLMRjoT6Vn/EC4aLStijcsg9MgV0Js&#10;vOXcq9fyrEvtNm1Sb7HPIqxKcHjrTS1uVCpZNnMeE1itYi7SB8DkEZxXT6XPa3TqyRgYONmPu1q6&#10;NoOn2YMbBHVhg1PH4ds4ZN9rNh89DVqpzMwjCVtjKvC0OoARE7TwB71qabfOsgjYD5fvDPNUdX0f&#10;VRcLLbqrAHkjriksdF1CO8+0XEg2t8oHetW4tDcuVnW2l1azZKnlRg57U+9ghuIF+bHYEVj2tjLb&#10;3ZDPlZEwCDn/ACau3ET+SqKxLKe1QvdZpzX6GbdSGyYu7Dy0I5PHFa2mLvt/M52NyKW8givbH7Lc&#10;RgqQOe9TWK/ZokgH3OgFXJqxKb0RDHcSRyMmQw7YGKsLMrQg8574rNv57XTpN0koO9sKCeRVi3mj&#10;nQOmeaylLsU5W0ZfKpKhJGf6VIkjRruByAKjgjAQrvyeopRlWKtkD6dRWZKXVksU/mLk7ceoqQ4b&#10;MZqjJbyR5khclT1XNFvK24q350GiLUlvtHD5B6jHWsx4pIZCmwqpHDDoavfaOdp6/pVhJUZNrqOe&#10;x6Uc2orW0M2B+RnGasG4h80qWXP16UyexZWMiEFfTvVC5tm87zAvXA9eKdk0T0NMSSAkFsrXC/FW&#10;6a202ZoySQOCK7CK7aKQRSLlSvB7isrxboj6hpUkcK+Z5g+U+lTS0mrhF8rufIOtapPcSyB5GAY8&#10;jNUk3NGCMEV1Pj3wbfaLdyPNbsibjk7eBXKRRtG3Wvfjy8t0ccptsl2sp3DnHSuig1FJhF5ihFCB&#10;Tt6Z9a5xnyvFLBdeXlWzjPrTtdAtTsIL6LzAJFxt+6fUU+w8VPbX4Hl5iBwQT1B9q5uz1NVRlcA5&#10;4BrR0zR5tQK3Q/1fBYYrKUIrcUp8ux6z4e1iPVQggB5HIqTV4LtL0NGCE789aq+DYdPtiqo+yUAf&#10;Rq6PX5YVRZoyr7R8yA5P4V57euh1U3OUXck0bUI7cLvVsH7x9DXTQyBjgPuQ9CD0rjbeSL7GJIoS&#10;pblt1aunSv5KvyvqO1Y63Byex16TIyBWBzjGP61ciEa24iU4z1NYEV0Q8R25XHzZNW4bo/aCpb5T&#10;yKcYlG5pWVDLIwJ5PXtSXen+cxm4JHtzVTO1lIlAzx9avabLJIhXOfSo9mFlsyvp/wC7O0r8x69s&#10;1n+MdFt7i385G2yjrgdRVmSSb+0tvlsAD1xWqEY/6zBXsa0oXpsVk7o8Q121utPYmdXSOXqy5wB7&#10;1d8P3ZvGe3miUYXbE46/jXp3ijSLbWrH7KYkEjYCv6c9a5vQ/CElvqwt1LMyjqejfjXocyqrTcw5&#10;pUpd0cddaa1xLPbXURWQ/IhI/WuT1PQ5bZpLO6y2D8gJr1DXEf7c8DjHlsenXP8AhVG+udOvLuOG&#10;eIJNtA3epHetLNOxcnfqedeHrX7LcoJoQYgcFWPQV3+nw/aEe2TiIgmLHUU290e1kn2QoASPnC0u&#10;lGOym8jc2YzgCsZN3aZF1saOnebLEbe6ZlYHA3VR1m1+y3axrGhRxznvWtJJHNdoWIXBBA9q2DBZ&#10;XW0sUDAdDWUqbS90JSexyOk6XatMY3ttuRnGOK0pLeJbaS3SNkEfzf7vvXQG2jgjyFXIz2rn/EF4&#10;sNhKy8mVtpC9c9K53S5nYqMjEa584eWSrA9GPSk+yeaAI5QrDnPUCov7Lyv7qTCbc8npTdJnCq/7&#10;1X5waulRcZXLu7i3FrsYl5Dt7+hquYbeWJ2h3EqM471evJVkRlI6iuPN9JpWsOJJGe2c9QelejGJ&#10;LstzodLuLSSCRkmAbdt5PQ1si7uRCFZVkAHyuDnIrk5Dp0VsZnRQkjghlzw3rV7QL+4eQ+TEsluO&#10;4rixNFp8yGpJG9FPJKgXy+e/1q9MY47FWmVvLfj61iXGoJFcBY/k5+6f610A1SGXTBA0QYjqtck4&#10;pNM2XUyodL0e7nMwvN5cD5O6juMVg6noMEOquwkZ4icoTXX2ltZpKZhEoB68dDT7uGzZiSSM+hrR&#10;1tdTPk93Q5b/AIRD7WNyyDnvmorTwjd6fK4mYSDPDg8j2rtLeZBb4Q8J39qyJNXuGvBI4KonIBGO&#10;BThzNXZHsVvc5uX+0LO9SOONtoOS2Olaum60k9w8EzBRGPxJrc/tGzb96wBMh54zWN4mfTWtmmtP&#10;LSdzj5RySfUU9Gtjblmtb6Ew161tmCRryx4YevvV231hQGmRlVlPzAHpXE2Gj3d7A8WWWXecn0Br&#10;qofCNxDogMc+ZlHzjNc84K+rM/bO+iOs0O/+3xs0smwgfKT3qvc289/dhJWPl5+8DxkVS0CwdbAx&#10;M534+XmquivfJqUkck7bVblSevvW9OCsaqd46nV2cdrGixmNQV4Joljlt5/PjO9BkrjpVO9lRWQL&#10;g7uvPSpBq1tbxeVuO49ATU8lnYtRTRFFqlw90ZJ3IBPOeOK6FLWO6jAYn1GT0NUohpksG6VFBIBP&#10;1q6Ayw77dg+0cCm4xT0Dll9oxrKyvLG+laRcoW4IzTblW+0PIrHfjBFJe+IkjdI2YxyFuRnv6VYv&#10;I/tQivonCIww+R39a64VGlaRjKCWzMie2muLpZWlKhSCV3cGr1xcwtf28kgBdBtVh0JrI1P5Lsp0&#10;Hr61lJ4igjKx3KlGWXapYAc1c4cyJiz0W/vLefRXmKpvThieoFeG6hrXla9NGbnzDuOBnkV6BqGs&#10;Ry6ayxSKrleCBkGvNoNJC3ct5OmZXfkY59qxhHl0Yq0rWsdd4cvYp3LyOXYfdDcV2WmTzXDLGsgX&#10;/ZUE8V5xYXEVkwkuFaPPqK6Lw/4nszeeTbscsORTjTabb2CMm9men6dIyOsTgEdj2q5dafBdRNsU&#10;K3bHTNYmm3UM0AkRm3Y7mugtJh5COp6iuarZvQ6oxuveOQ1Kzm09mE6ui9m6ioopoTGPm49RXcaz&#10;Zw6lo8sO0NIVyteVpdeVdyaf92aM42nis4wTBe67M6MXDRHIbjHHpRHqCyS+XJw3b3rl2uJ1dlDZ&#10;QnOCc4NXog0jo4bcMcjPNKVOw20zpN1urLIy5I6VOZ4m5UA/TisU3CjbyxPcntV1F/dmReCKy5A5&#10;Sjr1zCt9ajIbqSuaakUbSGVVIQ+vas23jklvrm8uFUjO1c9sela9pfRSQFdyjHBHeuunolEzlC+o&#10;6eWTiCH5ou/vTbqV1Rfk+YHH1FRw3KTOREwx+tX7ezmkjyTkfrTq3vYIPQigwIgQn1FWoJEl/h2k&#10;Hmoc+S3IylAJYNLHxWPLuW9jbt5FCfNgDsaIrqESkFlI+tZd7O8en78bjt6CsjSFmlYzeYEP93rV&#10;U4K15ENq9kde10sJ8xWXHpiqcs3ntvSQ57jNV0h3jfI7ufXoKv2qQY2qF4HfrSdR9BcrK0wdo+cV&#10;m2zKtyVcAE9PauhaJGX3rK1S1MY3JFvJ74qoTTWoNtO5Dc3EaKS3pwB3p0NyqqrR4xiua1KS+Vkd&#10;omCElSMdPermmzlYVVlO7tiolBD5oyZ0cd0CmHXP1p9vFCr7tgGe+OlU0X5G3de1TtJ8m1cisZaA&#10;0jP17SLe5IlTCuvese3kW2mKtEx+g710ztuXnqKrfZLRpPMbO7PY1cZNIUYNO6MS5mZmG1TjvTrW&#10;8jilMc+Aueta0NjCJNxwyZ4HcVHf6BDMTNDIOnAqlMp3jqU5Whlx5JOM9fWnx3T7wiFgBisu+Say&#10;U5Vvl6Y71V0a+c3xWRSq961Suh88WzpNTZzbK23K9x3Fctq+oMbd1VSp6EeldjaSxzIY2UMo9qzN&#10;f0aGeFvLXa7d6avaxnUTjdo+dvFFp9p1J8qRliPpUWmeHJIzwrjOCrMetexReDLdS09wisc/dHNa&#10;MHhyz2rsh5GME11+25VY46cJXueZ2eiyQXMc0gIOfzFem+HltrayO0gsV5PtRrejL5eI02jvisOT&#10;Tb5Ifl3leRycDFZe2WxupRT1Oilv7O3tS0TKx789Kz7a+N1Oys7Mp/hY8VziafeRyb2k4znH/wBa&#10;o7u6EMw2M24Hp6VcZ20Q0421PVfDbWaMuY1z2OK6Ga1s7qAoIwK860jUZHtEkKqvGc11NhqoljXY&#10;ST/FgY/WuRwk7yOm0LWscl4y8PNb3PnW6Mg3ZYKO1Z9trrWMAQMfxHJr1CWFLqE+YMsfWvNPEmk2&#10;76qzbNgHB56Vvh6rfus46lN0n7uzNjw7rX2gmSIscH5lauqhvY7hCm35q4Tw1CIJXWMgkdPeu40m&#10;0l8kzsu3I6+1dyiYu+lzkvG8iRNDtc7geg65rk7uzub+yDzTM0R5wx7V2fiDT/tk0kmFIU9Dxg1y&#10;mrC7WD7PGriJc1DdkzFaNpmG+gx3amNSuB6HGKng8H2m0DeTj7y4wfzqbSbhomKMoLZ/Gt4TRrD5&#10;hI3diRXLJvl0Z1wpRWpX0TQIbdgvzYzwCTiuwsYI4WC5H1z0rmre8ZstEpJ9PWtW3a8nUZTb26Vh&#10;GTe7On3YnT20kcaB2kUDPWuK8arZSmTZGAD8wB65rfFldpbs8iMMDOOxrmL63Nw7lsn1z61NVuOi&#10;ZEkqnQ4KW23TOOAvoO1RRqkdzGN24A5Pat/VrdY/lZSPfpWUPsyMDuz71rGvK1rGai1sa32WC7tg&#10;oj4BznHaoI/D0srloRsQdcDn6VYtdQhji2gDPbBrSs9YhQbMFieuKlzkbOim7staHp0cRVJhu9zx&#10;XQ3YtXgWBraJgePu1ztvqKSOqKpDHvVv7ayyL9eahqTZXJHlsZ+taMvmZhjUAjoq4waZpVtLDtjm&#10;++OhPcV0YvLadschsd6GjgaT92UXI6iocnsZqk4PTYdpi2ocBmUHv65rTuoUI/dkFT3xzWStgFO/&#10;zieewqc3DRxhMBhjvSaXQ0Ti1axDe6BaXjjegB47UweHVt1Jh2njnIq3DcNleep4rUVmZAC3PoaX&#10;tJLYPYxtdHMSaDO8ZbbncemOlZk3hfzWbcBXoUDDaQc59BSFk5XaDnOeMVCqSXUUqMTyi58HsG3J&#10;uAHpVO5juLAAOh49fSvYo7ePa25QQe1c34n02GRGbaG2/dJrejjGpWkc9Sm4K6Zi6Ex+zAjIOMk9&#10;etR6s7opCq1QaZeS2t35LRBl6fStO+mF6QFiCADHB/Wt5yTd0Em5LQydPcRwu0nLnpkdKpXkfnze&#10;ZgYHStK5EcDKZMhcYBqqGhkYuhLZ4GOgxXPSkufUpxuipcXUdraLEyHHqev0rnNXYzW77MjAOK1t&#10;UaR5NhgJGe3NZt5CWTy+V3V2XjDqYv3jn/DNrJPdttYADqG71089mzERyDkdMVR0uzltpdy7foBz&#10;Vm+a8+8GVVHJwK5at5v3TRRXIrkF1okiTiXhVHcsMPUWozrHDtXbnHNZ17qUzAojMfUiqkl+s6bN&#10;uD0Hua7MPzwXvMzUexYh1YmRYhGuPWtvTmkkZW2Z78CuMZWjlDDk5yB71uabqlwigY2+9dkffNI2&#10;tqdbdxqoEjR9snHeq/2qOYCOMOp9DUNjeG5Ta0hPQHmta1ijWLzMZO3piq5CXFmUyyMwDHcc1A9o&#10;Fk2qvXrTtRd1nbBwB0qNZwrhjJub3PNRJIUVfUtR2XlkPtyB14q4ls08ywsxROp29TUMGpMicRli&#10;PSoTqk0j9CmeB2OK5qid9DbRbl7VdHMUYkjYkDrk9q5rUI7l4yscQ3eldBPKrJnzc+oJpVTfAxjU&#10;bscNis1UlF2IdNa2M3wZos91cfvm8pRz8vU/Sug1/RYFYpIzKFH3ScE1y0uoajaTFVkJPQADmpYo&#10;dUvEFy7SDjIVm7etbNKTuU+XlSNiwtLPTonItwxbowfJzR9vgBMTkr7Z71lC9ubZhvg34GCAetWN&#10;PWPUH3GMrs5I9TWU5Gqjf4T2eDR9L1CEsqEE9x0qhJoo0Mny/wB7bliwIHKmm6PeG1mNv5mR1GDW&#10;8l5uiC7fMzwQ3864tepLpxTOevJHlhDKCQOeRVGK0kvIJZFBIi4NdW7WyrtdCA3Yik06ztIjNHbl&#10;0aYZcE9a6KVVQ0Jk5aHAOvzEdhSRxq6H5h06V158N5mO9gyHpVeXw2sBKRtyeR6Cun28SHJ32Ods&#10;mYMqyjCA9c+lWrqSOS4kh8t0BXchxxWjD4dulLscFccDrk1Ya0aW22lSGTjGKXtVc0i9DBtoZ1Jy&#10;2QeMmrFwStkYXwJQeG7MPStGK1kjYq3YVnagnmfOj4ZRgg07qTKi7amXNyyE53MO9IkrRzAMDjtV&#10;2KL9wZJFBVf1qRo4pbV5NpA28H0NaXM2rk1heR5KFwv171oWl0RdKyr8mfrXPmJZEZo+GwODVyza&#10;aMD5u1DQn2Og8hZn3xrtweBjvVe2t5EvZZH6/wAODUNrqHluAzYz696vPINizk4VuhrNwBLoZ2o2&#10;sczpcTb43XI254anNDBFqAawlyBjPPC+1WbkC5jKDLAr2HeuVu9N1C3uBNC0zc/d6DFV03CSja7P&#10;QNPklluF+1KGi9cZqHV9L0pdVivWRUB+U5/SuVXxLPprRLdeYN3GB1/+vW1Z+ILHWIWtWlj3EYwe&#10;tcE5TjLyKUYuPvMu+INAsdZ0w27IGRfmGOTn1ry7XmvPC+LKO2LWzyDbIRjbXq2hrNDcSRysfl4A&#10;9RUvi/S7XWtGmt5I0LsuEOBW9HFyvysXs1PbdHHaDrNqtisrMWIx3rVuYbPXLeORlxKDuVga4aDT&#10;L/T5Ws5bdsr0cdCK3bK8ms4omLhieCBXZVm4xMoLo0dPcwN5AW1XLgdD1Brnry91qziknaMjb90F&#10;etXE16MXCQiMknncB1robZobyIo/3WH+Qa8eUnGWp1xsrKLOL0HxBc35ZpYShDcDkZrpBdyTbSY3&#10;XPBBHWpLXRYLO+kmjwM847ZqSa8ktJgwSPB+8QM05VCUpq9yzZaJKSrxR4XOSa3f7Pt3HlyhSQOM&#10;+tZdpqrKmWY4q1/a0ZIV1Bz+tZ812KNFb3J42t7d/JVgTgkL3rn75be4mlngk24OGx61d1Kz+2hZ&#10;rS5aCZD8uORVB7G5t33uyP5hBlGPvfStEo9y2uVWsJZRtJJhWyc1p/ZpAchjkc/Wsq4uorPlAY8D&#10;ODWrp2pRzwhmwT6iovZgl3ZZtbmZCFZehrRxbyfeUj6VXVYWBYbaUlmX5RRuUl3LE1kGYSxyEjqF&#10;xVTybiORpGj4JqaO5YEL/dq3DMJVIxkVSYnFGX9qEbMXUACovOFwu6Nu/Vas63pM09rJNZg78crX&#10;E6Vqk1rPJbSrhkPzdRmtlrHQluxp+JNKNwsbHc2Dyc9KvaHb+WwVpvTt3phvnms1lUZGec01LlUB&#10;cjHoPes3doiVPmlc6MDDYwOO45p3mBvk4yBkGsSC+aP50c7TyV9601mWRA2ApxUWZbjYnclFB5Iq&#10;OSPeMj5TiliJYbTkelP2E470mC0KgDZ2vgc/KRUl1HI0W5W+YdqcYjj5TjB44qRV3L8x5qL6j3ZA&#10;t+ojCuSMDk1LDJHKu6PGe9UryKFZDG56+1RQypCvlrgYPFUrinoaGpxedbF4gBIg5HrUOiTTRuY7&#10;kHZ/CT0FVzO0Q/1nBPc1ds5EltyjsN3XI70S0Mm2cz8WfDf9vaJIkMIaTHBHWvlXxDpF5pl5LDNC&#10;67T6V9rRYMZEpGBx+FeZ/EnQNOvfNKonmEEZVa68LXcfdZE4ubuj5cQO7MqrmpLazMqzddyLkcV1&#10;Go+EtXtrqRoLdzGp6461k2Mv2OS4jvLaQoQctjBX3+lenzX2MebWzG6dYhLfz2YMD610vhO+SFpo&#10;ZThCN3oKwLG3ebfHGTxhseoq9/Zt5dANb28igH52XoampZx1Honc9E0DTrjUIxNZvnB4X2rpW0O+&#10;WNLiYhHzjGOtYPgNJrTyxA2G44Y+lenOHurXZIoDqOCBkV5NSbUjSk+d2uc9pMkAuPs8wVWBwynp&#10;musSxtwgZOOPTiuSewlh1BZmj3DPzj2rSOqNETasrM7cIfespSNE1ezNY28TttVwnpTWs5IW3MwY&#10;dSc1TmYosPlsWZh831qzK+yLMhZv9nPFUua6KSTLSXSuhVu3pWzp0mY1CDqOork4ZNp/2c5HrXR2&#10;Gq20dqu5G3H0rqcdBXdybV7i4to2kbJwO47VFYalDcWn+s2seozyKW5mbU7RlkDIOdhHf61wmo2O&#10;qW85Foh3HuG6H3ranBTiTKai9T0fTbqJvMGVLKMDJ/WrGmicTvNMy98E9BXF24ls9PEtyQZSMkA9&#10;61ItQnn0sRvNtLD7uetb0qagiVJTsVNZjt5tWmMijkHafQe1ZeoaXYtYJdbgsyHhRzmrFpbNHFIk&#10;2WOc5zVaWSSVv3MZcKcFCelDqXkKVuxDpd1HFKs8kZIPBY8D6GpdR0uS8Z9Qt8AZwAo4FWL1/wDi&#10;XBERd2MFXGKy9N1zUdPVt8aCM9e+BTl5iiu5zUutNJqU8cO+P7PhXJ9avHW5QI5Leb5ifmz3rHku&#10;IbnWL54UIWQ8jHJOOtZekwXT3EjSFtqnIWs21cbdtz1fSZLu+t03ynnByTwK57xlay2YjmLOYzJy&#10;AM5xVjw54hW0gW3nj5BwD6ijVr1727McoDWxGV/2WrOkveuHJpcz7e/86IuikQsMDK4z+FUlhVCW&#10;iKnPUZxV9kR4DbR4UHp9arQaDfNcNcKT5QA61sU3oQ/bBECrdfUmsm/t4b8M6gFxydorcMSrLnhi&#10;O9Vr2HGJbdSso6kdxVoHe2oye2s4dASWSNpZFHMQGCTT9FmP2UyWg2DOSvt6VjPqUiTeTdM3l/xZ&#10;HI966zR7WxOlS3MUnHGNv8VY1bXtIVtVyooXVvHczpd5aPzMBj1w30rXs9NubFDcXEimPhhk/wCc&#10;1BYpHJG2UDBeT/8AXq9LqNpNbonmgohwV44rnnTTRpTTbuS/b4HVVZljDHg+9NgdbsSLH82w4yD1&#10;rD10QrCnkSlwzZI9B6VY0S9WxikjkGS4+Ug96lYdtG0pdCzdG4gjmRN3zD5c98elclr19J9kkmXc&#10;ZAAMBuldDf6rNHC3mRl1YjoDkc1yPjm1mjsXkgOC5xwccH1rphBpKJhe19TL8L+KJprmWC4jJGDh&#10;uw9K1LS4aXUklhy3zcgjrXPaPDb29sCoHmMPmz/KtEX6w7ZIB5ki4ODWqhFOxHNK2rOxTXP7Puoc&#10;EhpB85I4zn1rt9D1Vbm28zduUjlf615RO11e+VM0IXawIXGAB3rf0bUdkptYZDvfJVBzjHX6VLoJ&#10;vYtTTe56HNdR28RdQMtymOc1kafNF5pnuZsOzH6Vxep6hqEDNdNIxhUZPOSB3rmW1DWtUtZLm1lM&#10;dsWO1V6r6HNQsPylurCx3vizUrzT9TieCVXR22hQwIOaojWZPNElyhXbyec1leENFvtRKJdTP9sg&#10;Utych1/qa0Q1odVOmXDLuPDcdBU1IK9zONVy+HY0Y/F1rcFLX7QkcueAW4PvXX+E9TkERZphtzwG&#10;6CvP7rwjp63SrBPG4IyAOD9azdXupfDyDdIxUfKAW7Vk6cZO6NfaTT95Hqc2gLqWpG4UZGcg5709&#10;by406UQOPlzg5HSua8N+MIBpi3DS8jByDVvVtdj1W4iSGHDqPnY9acOaTs0EoxS5oszfiFq0mkXQ&#10;vlz5Tr8q+v0rzq/u77VZPtEgaNW52133iSK21LU7ODUptiRrlQemas69ZaI1nFHYFF9eR81bWcVq&#10;Zcs5N22MHwuZLrTArclOM10+nW8MZEksauWGCG71DoumQ2NgggcmVsk46EVDPqUlvfGC4hUBeR6m&#10;uZylzsfK7LmLXiyysZdOdmjKnb/CK4fSrhLK2e5jXcwzjnmvStDurfUkbeFOBgqw4xSw+ErG4JuI&#10;o1Me/KoR0q4SSV7kSjLmvFFnwpOJNPgaRsSOATx0NdvYsBtHQVzFppbLIsaLtC9sVvfZ7qMoERug&#10;ya4XN8z0OunPTU6GycIdvp0rgPinoaw3MWtWuEL5Dn0NdpaOVXaxywqe9totRsZLWfaFYdSOAacJ&#10;2ZdSPOtD51utWk+1FfNKknC81r29+9jauLiTk/dJauV8ZwxweKp7FxsaJ85B4wD1qU3sd7bhcc44&#10;xyPpXU433Mqc2zt9G1+K4smd2DEEgGtEa4osJmVsfL+VeK6nq15pLMsZDKedueKsWnjlWSKAp87k&#10;bs8gil9Wb1RSqrY9rtV87RhIp2ll3AnvWGzFZAfOO0nHoRUMXiixXQ49syq23lSev0rldW1v5N28&#10;AMflYHHNRGLUwqWSPSNGCwzZkcMJOF75NdF5z+X5cRwBXB6bceXFGfM3SeUHxnqPUV1LXimxW4jb&#10;5uA4zyDW1VSb0M4tJbF1+Iny3qQDVea+TylhA5PH41mfaTcDduwV4zmmW4kkuynU+tZtqAnK5vRn&#10;fZlDjBHGOwrD0aaWLU5InIKg5A9q11tLloDHHkP2rLudOvbYeZJxID1ArF1Ewu4tHQ/aAr+VnjtV&#10;mGZYpNzHgjFcfDfyG5SKTJfsMVvyL9ojjZZCmByPWnKHLYv2l9Ubfm8jByKkmkRVGTx3qjZmPy1U&#10;vyOOTTb/ACsfysDS5GEr2HSeUwZJI1eNuRnsappaxRMHXGM9MUtu6yJ9/NLPGdgcN909jWbjO41H&#10;TY0BDG6LnIB9KhlRUB5x3zSW5kEYOalmjEkfHepbfUHYxGvgtyYyGK49ac7sfnX7n8qlm0ht3mjc&#10;R14qpfLLDD/qyq+hOad7K4Rn3Jw7t8obn2q7ZzSf6t8H3rmNM1INc+Uq5YEjnvXQNJHHEXkOCBni&#10;p5mbPa5cvVtbiLy5Aox3rlr21FsT5CCQE4GOorG1/XLx7sLp4Z/UeorT8M3rY/0k5Yn7rirtKxg3&#10;CUtNzc0eHy7cbyVkPJBrcghjdQGXPoa5y8vVFyir3IyR2rZtbpERWMihT0yarnaLjHm0C80+JnBV&#10;SvsOhqvHGsTD92WHXpU2o6kiRnadx6jBqtp+oRyj94Np7j0qlORLoEstmJvmZRtHPIpGs4GjMYUA&#10;e1SPqEIYJuUA+9RTyeWC6sCB2qLNsFTscNrttdwXZjSMvGW602bRvMsGkeNTKOVNdttgu25jG7H5&#10;06azLJ5carwMYruhypanLOEteqOI0xcWohkB+Xgela9sxiAKjj6Vpto0Zj3c7j2NV4LZomMciA88&#10;Vk5KNzeCelzQ0a9d1CtnOe5rmvHkMgkDxKfmOOO1dEkIiPmIuMdqgmja8lJdSUHt0rGlK9TQ0q+9&#10;C3Uzfh/osnk/aL47SGyua6TX/ElnZxm0iK7gMZxyaw77xBBYSG2/h2n2rgNZ1hbzVlkjlRoicN83&#10;Fe1BnG7JaHdjUlK5cZPqKi1qS3i0p5WUA47Vykuq7lGCpI6NmuZ8WaxrWtTJp1vIY4sgFoxzWdSn&#10;czkkEl9uvJGhUlAc571sWGpLcIFmYAZwMVzMenyaZH++kYcnLMfvVp6FC05SSEbhnOfSuecOU6af&#10;Y77SkhCxlVAyMiurh8tYlkKjOOwrntDtwsKhl5HTPrW8UkeIDovTHSvOqX5tDq5dC59uiksnjZRt&#10;IOCeorhb5vLumkVhj9DXa2dnHIpWTOKg1Tw7D5bPDj5j82RSc23YymmtUjzLWIZLiN2Vs8ZIrzy9&#10;llhu3jl3AL3Jr3KXSYraJo5MHPP/ANevKvGenFbhnVAFySMYrppS1sc8001IwW1byVABLfhWxo+q&#10;NuGV3NXEyttuSsrnFdFodxDCAdwkHvxXVKmrG0Kjkd5p97Ei+Yy7QOpIp+q6rbRQebHIHc9h2rkt&#10;RvJJIW+ciPHSubSe8uJzCrMUzwe1ZKldhKqloekaZqHmZYSbnb9Paugsrto1BbknnpXD+GNOvGkS&#10;RmYECu2t7WRUHmL9axqLlZrGXMjagvkdNvf19akUGRsnGPpWWvlpyM9KsJNtAPbrWNhO1yxLhJOM&#10;+2Ku288q4U424645rOiuvnBCZOe5q75ucfLgewqZFq9i6lyglwG+YVdRRMuYzz3FYcrRtg4wcVoa&#10;fP5W1mU9Mf8A16zburjVmaCbkwHB49aqaxEkluWVAeDmrlwwkTK8/Q1Umbchj/nWLlfUzqRurHCy&#10;W/8ApJAXbzjp0qxDbPGfUYyMVe1ZFhl8zaPfnvVcTbkBVetbqTscqjY5vxZ5sSsysRgHjHFcLPq1&#10;9AP3Tsgzxg8V6RrkkJgMcgJLcDHrXD6nZwxlt2Rk/LkVrh6sb2aC0lqbPhTWLS8Xy7sFZ8dSc5p+&#10;qfY1lZ0f5V5BP8q44q4fZaglu5UdKpanNd2zLHPJwTzk9673BVImnNFpaHWLNa7vNMwGBxzisPVN&#10;aaXdEAAmeG6HFYqPNcKCHIA4qvqCLHFvLEt6Cpp0XHczqS0LNzfW3lMo++R1FZDmRZPMQnHtVPzv&#10;nxkkVoWtxblBHtO7vk11RpWJTXQktLks43An3NbZ2LZBk+8Rk1jxW+9wVI/EVqxxNHDiSTg8j+ta&#10;uLS0C90RWeo3dr82OM9D6V0Gm6/utj5j7W6+tc7fTboPLU54wOKyGaeHcvzYx0p82g1NrQ62S++2&#10;XR2y7qbcxyIpkz2/SuV0/Vvsz4dep4IHStN9XuplCoVFZVLlJRt5m3b6ksKjevQc1LNfwyoWjAB9&#10;M9KwAJWiDSHqOuKjtI2Mh3OFU9yayUU5XuNzvodTo5luDuYn2z0xXWWr28EG2UqD9a5OwnDQgWbD&#10;gAZzWiIzLHtlZyf605JLYa0Ran+xi48xDG7ngHHSkhmVZBGASp64qG3toA3zsM+ua1RYW6qJ4iSe&#10;o9qm7WjCK62L0Wj2d3bhiB0ycHrTLTRPKR2RQuc1ZsrqR4fLjABAqe1luRIFJIGfyriqxk37rNbp&#10;PQt3l3DazLJGd3bkc1saZqO8ArgccZrhrm6S6nWF38mQg7QR945q7b3E9vbBpOcnG4UOL0JlJXsd&#10;vLcx3CFc4YVnzTX9mrXHLxr3A5ArJsb5J7d5UfJ6H1FTX2qPDZIN2VPBLH+taRjfQNDp9IuJJPm8&#10;wsGGRk81dutrgDdhgfSud0qRZYIBHIqSIOme1aS+f9pCMCFGD9aTirii+pr23ykKehqXUIYfJJQA&#10;OfbrVOdgqxMxYHPIPWrC/wCkFWXJC/rWbjbUtcq3Rz/2tlabzoug4BqjqUC30aTW6rGzcMR0NdPr&#10;VgtxbkqoVm7gdK51ILmyRY50bb/CccYqVKUHch6GdcRsESBR061BfS+Va/Z4gCvGfatW7RNm8NtI&#10;4J7VkvCcBwQUP6130pcyuVdLUoo25MoCD71JBfRxkefytPHlq5HIFV9RtE2rk4zW5nqzUK2dyq+X&#10;MRyDn0qsb54i0UwYxKeorDhvIbFljafjOOavXWowSQNFbt5hZck1hNyjuTFO+p0OnalFuURDcvTm&#10;tyC7iaRopI0PHJxXnGnXJt87mPDZ/CugtbvzY1micH5tpx7da4qik3uXFpaNHVy6fpOpoIrq3VmX&#10;oemapQ+CtIgu3ubZSpY8+tFncDapHLD9K2Le43RDccN9etc7cu5coRnuib+z3ESeS4Midd38QrE8&#10;StqkKK9vCzqCN4B5Fba3Sxt94/UdquG4t7g7XUN706dRwd2HI0rI4nWLkPpiyyKY5Qo6DmuYh3SS&#10;joRjODXqV5pNreREKoFchrOgtYWzTtEAqEnK+leh7aFVb6kOMrWM+whhEgkkChh054qxe6qls/yN&#10;tVeorAjuXuZz5BAx2rn9bF4twWeVjj34rmdO8h02ldne6br4mYq0wPOAT3qe7vjKACrE54968306&#10;8ZMNGTu/iPWu0sLpLm0jYEAg559azlDlNFUvodLYsJIPukMvUVIZEfAAO5etU9OaVshckEjFXwpj&#10;UysgIz09azW4KV1YfbyNEWZWIXGRVpn86Pdv3cVhzm+/tBGgUNauPn55U1ZHnq4McmB6GqcbFxkm&#10;WLiNJExIo46Eio7SKOCRVTbtzkKDjFVRdBmZJlIbtnoaWK6jMGejJ0I6GnZ2HypmtNNIJ49rOg6H&#10;aO1XLe6cIyhiffFY+n6tHcRsAMEHA5q5bs2euCTWsVpYjrdGskiTRgNwR3plvcmCY/NkY5qCfhfk&#10;xyOlNSPfHvGflPSpcWU2rWOktLlZYvkbP0rlPFGhrvluo9oc85FXbSUxSgqcD61sNsvISjc5FKLs&#10;ydNjgLG8VoBDuAZSdwzVPVrydX2x9Aag12KTS9YkLR7VYkgqOv1rI1DU5iU2wl1J+bBxit0hOSSa&#10;Ow0u48yyQtyehrXgdZo/vFT65rkfD0ztEWkbaPSt6CXqece1Q1qTG1jUivmUeXIMnoCKtxX5Q4Y5&#10;B61jLIHYY6k4yah1KaW3mUYOD1Ydqm1xqSR04J8xZONhHzVOgDKNhBrJ0+Sb7IvmHgjnip7ZnRlf&#10;J4PIrJpA7boy/Gn2m3KyIG28ZIPGK5VtTuGYqJCQa9JuAt3bSQyIGJHAYVwCaNN9qkATaNxBB/hN&#10;UmZYhPluiC71aZLUFnJYdKbputXLuIvOI3HuaNX0qYTqr84H0FFrpsbFDIACnPB5JpuzRxuUjqbL&#10;V2a1+z3BBkzww44qzqGjW97becjYIGawZbdP3bLIBgc5rXsbiWO1Ee/MZ6ZqIycXoOLd9Tm2toVL&#10;wLg84Jxyaxdc8H6PqVnKscaQXW05bbndXV6nYM04u45AhyN3PWhEt2gYBgd3cda3Vdx2G530aPEj&#10;b6Rotk0U8kRuI9yhR978fSofDeuRqCPupuAA/Guh+JfhFb4tfWoEcnSTC/ergdM002RMFwWSYN90&#10;969BJThcpu3wo9bla3s5Y5VT91IpZWUc4NdLpOqHy0KPkEYweted6VeF7a3ilPyqpXk8cV2WlQRr&#10;ZR3ELbSRkr2rhrwUTakrvQ0NYvo1dZ8/Iv3ueQPWmW1xDdXgkQDYo4yeao6h5N2Csbc9+3NVgBbT&#10;J5T4JxmudRRUtZbG1dzMLxVUAjHNJqN4xUBB8yjPsapG+jWQSTYbsGWqE+ot5+7AK+h9K64cvUUm&#10;+h1MMUKxxTvIu5gGPsfSrNjJvMhbaFB71maWn2uDCtnHIHpUt7PDZ2zYkUOeOv3q057omKZ0um3S&#10;EOu9QQtZx1SF75l8gqFbBIqra2TNbCaF+oGMHn8ayrpnt7kq3B9fWphNK7G9Y7G5q7wz2/7t1cn9&#10;K55JrhGD7irA557VILkxxM/HT1osoftbsHVznptODR9ZexLWmhfW9aVVn2+UVADAdOaHu1+URqCG&#10;b5mA5FU9Tt2tojCzd/Xmn6RdQyXEUNwAirwG9a2i2prQh3JfEokewH2Y4dh83+1XNpNc+SkEkfU7&#10;X7k12YaOfVXsWjDRDhHBxXNeIYbrQ9abGSMA8cgDPSuqabE2znb/AEDUrXVRfQ5Tdj5OxFX47IsH&#10;lU7XxlgB1rsIrhb7TlljSMs64YNzj/CsFoZLOSTzBgnoCeD+NckYTbux+mphSvEsWzcTJjJyMVc0&#10;2dlt1gkzknCsec1dTTrTUJM7fLkHzZXv61NBpdvDdRRvKqjJ2Ddgsfxq+ZRdjoSfLcI7N4oGuJHQ&#10;vkbF9f8ACpRrTR6c6SKAjjoR0+hrQSGFztlbjOQG4rE1PT2uGlgtbpHTOQh9fSrumxQk49Cmvlux&#10;dZep6GqF/rljZTLbyIHkJGCT8v0NVIzJZzGNx8i8FCcbfxrntQWK617EoCoR2OT7VooictLpGvrW&#10;nSXE6uMgSjK+hHt7VvaJGdJ0KeKRXLAYVsHB9axUtbx5IPs9wZI4WGVbnavfHtXq6aLFrWlxW8RV&#10;UjiwFPTcRzWNTlXxMxafPdHnuizzXSvHvykh+XsR9an1Dw3dwPE6uwy/zMBkHPtXUf8ACKXOlQIz&#10;wje3Rh0x6VoaWs6PG1wm9em2ud1UvhNFFyjrucFr+hX1hCjQbm7q5yR+Vc5qsmox7JSzFh6dQa9+&#10;vNFXUrGSONxFKo3RnHX2Ned6xo15DeCG6gBG7BkQYH5dq2VeLiTJSiYd5qsMehxG8LrMMKQf4gK4&#10;Dx1qd7HcpDbyFIwARnnOec17hqnhK01LRIo41G4MGU471zniP4XpdoW85Vfy8qG7/SlKrDmTLUZ2&#10;0R4lBrE6r++KsM88V1PhO8s5Ee6n2HYCQP8AGsbXvCl7Y3n2fBbJIBAp2j6XcW7NZpGWdxk5GMn6&#10;V0c6tdGfNr7x3KeJtJuCsMkL26t8gkCbgT/SsG+uLrStZZLcIx4KsDnIPvVa2sdRt7v7I8A2ycEt&#10;93610d/ovk2Spcjy7lQDn2+tX7RA5XdkT63riT+HGidYIWkXbu6ktiuO8HX02iXZWfc9sWB27vzr&#10;SvIZJLeOMQNcBW4I7VqaJ8PbzW42kll8tMcJnBH40qtRKJEp6+Z1Wp6vCNEh1fRdoVTtOetcJf2e&#10;rSzHWIFZmPJOcVszaNc6Xa/2bOZRCDjH8JFThpLeEQncsar0I64rng9y3JTtbQ5G41rWLO8hvBcE&#10;uowV7AelZviPWJdalG0MTj5lzxVvV7We7unSMMoydvGM1mQaXeWztPjhTnOP0rpjSjo7A6rfunSe&#10;AdNnYI0jSEK+dpP9K9StdH8nUEuHn8uFxwAOc15NoWvfZrmHcdoyAT6/WvVtVv5Lzw/HPbFCQBnt&#10;xWVV2NKUI232MTxTiPVjI0hdcYDelc09lcLe7reRzuGQo549a7uHTY9Q0mC7dSHX/WJjke9YviBj&#10;YyedEqgAfKQOntRGSeg2upoWl5eWcUcl0BtwM8YxRrLw6g8VwhUkDk57Vxc/iSaRfs4YlieR6UNe&#10;MsYG7lqcqKkNyTVjtdLvobIlYnU9ckV0PhXxOs+qi2t3zj7wPIz714xpGpSy6/HprZUTNt8wdcep&#10;Fe2aJoFrZW0TJGFmcDewXk/jXHVgqegRnd+6egWcw8veY1zn0rQgkimO05BxxWBpExEGw5+X1q5D&#10;JukLDiuGUrHSpGgI9sxPv+dTscxkdMgiqqy7vmJzSiYtjrUFx3Pmf4+q2n+KRfKSA6FCoGAK810v&#10;xJdQXJKyfKc8MeK+kfiv4Xtta1ER3BAldP3JPRvb6185eO/C8/h3UTDKpXngEV7WGgp00eZObp1G&#10;uhHrOpPdqZPOBz2FYCXDx3CzJ1VgwBNJsIB61E4YdRXTGKSKvd3Oik1iR3WW3mKrnPlk5we9acWq&#10;3V5Ekc2z5SM8da5fw9bNd6gkZwBWzfWstjqCx7XIJ9KThETn3NK/8Saro92sdtcP5aAbA3OB6V3v&#10;hzxg2oada+cvkz7vn8s4DA+1eceQuorGzZLoSGB64FQ2008GokQExqnYHqKmcE0NTezPom2+ZQDJ&#10;hsZ/CtPT7qGK58tuSOMqcg15l4Q1jUbq3zNmQKNuemAPStObxB9hv1H3t3GT2FeVOnKUuU2hyrU9&#10;nsZFkClW+YdOOoq9JB9ot5EPLkVxXhy9u5IY3GNpGSTWrea61ttjYlW/vCpdJLQ6NGc9q0dvZ3zM&#10;shU5zgnNaGnagjQkbsnrWbrO2+3XCkkDviq1hG8YJXO31rSinJ8rMLKA3UvEZs7g7m2Yb8TVG88a&#10;bjhC+OmD2rRu9Ntb4jzAN3qOtVv+Ef0tZcbsEdM9a7/q6M1VqLQqQ+J2jZirspxnHrUum+Kpproe&#10;YxEZ49Oag1TQfMQmxi3sOOeMVX0jwnfeaXurgIA3CetY1YqJarSb5bHpui3sMlssnmZ3dq1raeJy&#10;QjAn09K4/RbU2OVlfMfGOeAK66HyTGrRsC3tXFOCaN1Z9Ctqt95Csue3IqnDcW91ZsrDoDnNJ4kW&#10;MqCx246muduLqK1t3dJcjHINYpXIUfeMvVL63tL1kQhWz1z2rRg1UTW22V8gjrmvJvEutIdYdycK&#10;xxnPAqfR9bkSPaZS6kcCumFDS7Qoz6HpMLwwuXUAA8/SoJ7tEuBMWOPWuQ/tyaVWBTA+uBWXr3ii&#10;3tbExrMHdgRgHJpxotsi6O/1TxJZ28e9XBfHBz1NcsvjaSfUBC12FQnHWvM5NUnuQdzsA3UA8VkX&#10;UjxSeYHY4OeTyK6fqsdmL27TPoX/AISMQ2yhz5gU8EGrmkawlzJuQsMdQa8U8O6vNqlm1nM7C8hG&#10;5W6eYnp9RXV+GtXTT5Al8pKk/K2cEfjUVcPyRujZVeZ2PTLqQ7RJEWbknG7vSxa5C+2MyHd0Kvxg&#10;1lW11ay2/nJKrRk4JU8iswrAspbzg+48MaypJN2Y5twO+sHZmPtyD/KttLj92Hx8x6mvP9N8RQxs&#10;Y2A3oMfWutsNXtbqJTFtII6DqKdelLdEw1NhJon4dvm9DVO+CrukAyQeAaCY3G7jPY1PAI3ysnIr&#10;kaaepry3GwSb4B5oAyM59a0tPt4BaNjaA33jVR4VCEL8w7CsJLi4spZEZmMZPANdFPlvoQ/7xh+P&#10;fDc11G7WpKnkAg9q8/h0k2VoGvI8EMc88Gvb7WeG4tPnYDHY15d8TJcK0Vmhbg546100qri7M5Kt&#10;L2b5ujOUn1WEXAhRDHAD1I5/SnSapYo4I3A+3GPevPNX1C5WdoPLlQZ680+2aVrYmWRsds8mupzu&#10;hQkmjvbu4sb9QrTZ4x8xziuo8MJY2dkpWUmRT0xwfevG7GcrMN8hAHSut0LVmyiCRjg/drKcLo3p&#10;Si3zWPV7fUCsoCA89AK6uzlkmgXOQxFcZo+PsiTFMv1Het/TrmZwu4lcfpXnSprmOhNrQ20IhAy+&#10;XPYdq1LWVXiKudwx3rHTZtD5yfU1YSQtwuOPSiUV0Gthmu6Ws9q8lsuZCOleLePNL1iHL+SfLBPB&#10;9K90tmZX5zRqOm2epwmKeNTnvWd3FnNVoyavBnyHDpVxe3jKQynrg8V0Vj4bmhEe5mJIypx1r2bV&#10;PA9vDM0kCKDjsvWsC+0ia2ZVZvkXoB2rvjVUkccee/vHnWo6bcqghHKk4b1Fbuj6DbxxxMVVyMYN&#10;bWoaJcTOjxr8metTxNFaMFIHy8VTXMjSm05O5p6ZYnzoxDHtGMdOorW1G1KW+QMFetVrHU41gVo4&#10;wx9qTU75rmLAbacYrlnTsbSm9kUwBnA5zU1wkjR/KCGxzUmkwxpGZJDljx7VYkbD4UYGaxerNEna&#10;5mQG5SUAqccZOK3rEO4O8EYp9tD8p3AZPTIq3any22sOO+aiRUebqUZwuCvOc+lOtUmxtwdnbNaz&#10;xpsyqAHNQhVVsdP5Vm1ctJlmxQquGwQRzRcW6sGMfD449qdBMvCkgH3p5XGWDdfTtWbggcTltWs5&#10;irSHLMvbHWueh1JPtBt2jxg/e7Gu4vIN0bgOQxznByawRpdpG5byyHb+L/61NSMbWkcprulzahIp&#10;sWffnLAE8Vzer2F1aHbOrE9eR39K9OgVLO8IXJ9wO1Y/imFZrrdtBBHQ+tbUqii9jOceqPL9Quo9&#10;NtN+SbhiWwp+6PeualuJdTnUzMSM962PHVjcQ3PmDPl5rCs7yPYqrGQw65r1qUrxujOMrvU6/wCz&#10;2MemrHFMoI4A6NXM3Sq8xDncB0NLPdSKvz4HoKq+c0jZ6/SqUeoT95kFxDHH8wHFZ6szSfKpHNax&#10;3TfKVyAamOigoJVbb6VSmluT1DT5XhIJJP0rbmubd4CDgs3Rc9KxLa3LzLEWIGcZ9K6O30SMwrIs&#10;gJPQGm5FPVGfaab5haVuAgzg96wdVaT7WYl39a9Dg08rbtGzSD6DIqgvh+1WQyy/PuPy+1ZSrxiR&#10;rdJHF2enM4Ekmeexq4YRGwbB4611k+kxRoPKbt3pdP0y3lzG2C5Py47URqe0NEmjmbm4zFhQeBVv&#10;w9ZtqVwI5OBj860Nd0OK1CshCg/zrW8LaBciNLxmMMQ5Hq1RN8sXy7hFqT1Gz6X/AGYEMPIzkjHS&#10;tzTGspoDJMUjZe2etWLu5gEZWZUYHjJrOjsYLxn8qWMkdV3AH8KxpOb+IqKcb21RPdpat/qMcdCD&#10;xUtjdJhYWkUDpgnrXKy291Z3LKJJOTzk5ogW5NxneV+p4oqp9WOnNLod/Zt5L+YgBBrXtrqP/WEB&#10;QPpXG2l1IiCPH41q27STRYXAzxgVFODnI15kh3ifSZNStE1WwUCWNgwAPU//AKqn0q9+26U8dzCi&#10;TchlB6mqWi+JoI7GKGYN8/cdB71vGPTpbWS6R449qhs4Az/jVOL2ZlFOTTW5g391DprRIIyochuO&#10;n41S1m/nlJhjtGliZchx0FRa/ezbQxjWaD+FkIOPrV/w7r+mppEttftFCy5C7hzXRGFtxybi+VGt&#10;4PvpLmVkli4CBB7V1EkeoRxcSMCpwufSuO8MajafbWFtIrq5zg9q7S21b7QpVXQsvHqKxq+7Immn&#10;qmy9ZyGSJIphuarltMsEuT93H3c1zXi7WU0uCKcR8MBu29qoQeIiy+aPnD8KfSpUHJXOiUVFLmZ6&#10;Cl7G7hdoyehNTlY50ZJFDD6VyEF1JJbLLzuGK6LTJmlhyzYasqjaM07mR4u0V/7JuPsnzZUkeo9a&#10;4rSvtUVgttO27Z3PpXrsSiRTG+CCMc15bqKNb6zPZrtZRIQuDzWuHn0NHC8b9hrxCRNqkA9qhu0k&#10;ZE3fMyrhjirgRkQSYI+vrUGgXbXGvtZXkLqrI2yTHyk+ldqfUwl7up5N43t9Tt7tpk3eTncvrVTw&#10;rr15BceTMC28YA9K9T1+1hu5XguICAG25A7VFbeDNPZftMca/Lxle1XU5ZKzJqKXNeJytpq0UsM4&#10;jkBkX7yselaXh3WXS3ifz1KMxV8+vrUHiHwSkcv2izmaM853HrmuU1C01jR9O2y2+5GYlZFzzmue&#10;WHutAk3dXR6vpt0ylnE4YO3GDXUW91viAVssBXhuleIJLe3hV25/iLHkV2ll4qj8qCSNsg8EgHpX&#10;DOhKLKjU1uzv3vJGlC7hkHkEVdtptx69ugrH0+7iudnTdtyD6irVrdKs7q69OmK5+ptF82puW0kk&#10;Y3KxI6HFX0uILm3aGdA6t8p9hWVYzAOx3cEUkztFMWB+UjGBQkjRFO48G6esha0fYrHOBxz9aq6j&#10;4CiuoN3nKJfXFbtndEuVble3tV5LzGA350nKV7mLgrnjXiHwBqFlN5lmx3enY1e8O6RfxWAhuYyr&#10;g8nFevM8csRJUE9s1UZrRcxvGqNVSqykrEOi+a6Zg6LAYlIY54GPwq9NIPLO5BnHIzS3UfllfLG4&#10;E9RUAVZSw3bWHUGs43TNorlQQ7d+FIVT6+tSz2ZlQeXgt3x3qldRypgr0zkYq/ZMVO5mxj3rRjWm&#10;hiaxaSR5ZUYj+LHb3rmXuJEuJInLIufl3V6JMQzFuoNUL/QrHUG3SDYh7qOhraEkNvQwNNuIVAVd&#10;pbGSw9avf2pGp8uVfmzgEGqVz4S1TTopJNOm+0Rg5WNzziuSvtWk/tyO0mjaJ1++rVvGPNsQpWWq&#10;PUIbxTB5gJbAyantNQR5htDDdjkjFcPBrjW8IbhkOcjPet3R9Rju4YpRxuHJ9KHC2onLY66GGOVy&#10;o+p/xqRVmtZgPvL2Pp7Vl213Lbt8pyM8/StW2vBOzITnjkHpWMlZg9Cj4ysDfacWEeWHPSvL/tD6&#10;ddHz4QUB+bI7V7HE4iDLuBGfumuH8caDIZXureMmGQZwO3tQn0Ja5tTMt9WsnjGzaFP90dTW3YXU&#10;flFpFGMcZrz5tKuMebDlCpyF/wAasQ63cwBFlTOzhhT6Aqqvqj0BJk3YbCjOVqG/v0dWiYKHRsMf&#10;aqGmM19bebCxY5yB2z6VpDSg0n2gMPn5K470lJA5J7GppsjSWiBm3KV4NWoJ0jYRv09ai0mxit7Y&#10;qrHGeBnOKnms18xZBJ07etZXVwjexeZTkMpHHOfWqd+POHmRYV885HWpBdNH+7EJYAdaE8mWNkbg&#10;n3wRRtqXdMxtaQC3Mj5AAyMHvXEf25C0sixn7p616NqenfabSSGKYOxHC55rml8MRN5y3EBjDjOc&#10;cUNoxrRutEZK6iLix3xbgx6E1iTeItVspQjQF4g/zkdhW7rNt/ZNqIkjLJkbW9KbYRrcwASR/eXJ&#10;B7mlF2MFF25XuWdC8RRXrJlcq/3ge1a5tY2nRoQuPQd65FtHkt7xPJIGW9a6aKO6srqB2X5COcnk&#10;UnHsZtPZmX4ktZIna3YZEhwCT0rh7zSTeWz29zgXMDHy5VH3kPb6ivXfF0Md3oIuo8iRBngc15i+&#10;ozzT3C4RZoiNoA4Ir08NNOB1RjouxkaHp0knnWs7OuwfI59fpWv9qmsbXy5Jeh4rJOoTvPIy4HXP&#10;tUCSTXTrDNKxII2A96iq09C4csNjQs7y4Z2cSgNn9Kt3GoGNWkY5I61QjhhMbeXIA4OGXPQ1Uvbk&#10;LbFXPQ9TxXLGnaROqZb/ALRNxmSNm2+gFULjVHeUxhunHFT6fdWs8TLbzYlxhgBgVlIsYvHg2sZS&#10;ecnit6cVKWpLk7HoPg/Ufs9pJ5jkFRhvUVn69e/bLtWhJKq2R6ViaXdSAPbyt8mNu4Hn8fWug0OG&#10;GBHN6qup+6eh9q6o0kk2iFKXLyo7LQ77daRuMZKjPbNUPGFyiPDJGpPzfMR2Heq+lRXk8ii1izET&#10;wTSa/bajboy+SHXb1Azg965Ir3rMuNZWcStB5rB2XOxhlc81NBqNxYwF2APpiszQbxpQVkidMEgl&#10;uBW2paSMKq717lcf1pOCg2RGV9UJbxz6hbLcPIN7clfStG00h5pQfMG3I3HHfFT6Za/ufNWGQAe1&#10;bunpJHJsMJTeM5bofxrXDVHJO4Sh3MGWSGx1qO3dnErDjjg+mT2qtqDXNxdzfaSJIweFOCPzrrL+&#10;xhmuF+RGl255rmtTJj1JbRhlV5cL+lbyk3EJXT8igqTR27S2+FZR77fyqvdSNrCqnmIZcbRgYUet&#10;dXp7SFGjSBHgwSARytU9MtobO8adow6sT8pHXNKi7Lctqy0OOgtNW0+Ce6XmaBj0PboBWXpcviS8&#10;1tLhIFMUfARucepFer3ejs1tcX0TMIcFiqjgjHf6VyPhR5LPVbiC4YEF8oxGML2pzcV7wOUkuW49&#10;UvZBh4myeGXHQ1i+I7cae/m7WU9Sc9OK9MtZIbqQqdnmDkY4rG8W6EuoR7ZAQoGdw9PeqUkxXau3&#10;qeT6hcSMizCNjuGSfWufvHH2xbhMemPavTdZso2tEt7C0iCou1ixOWPcmvM/EFncRXDCNWy3G0Dv&#10;WsZR2QnN21Oj8N6g32uJY4iyY9M4Fek6fqlxbhGhjYxZwQo5ryP4cxaoNQfzLOTywRhmNe3WpU24&#10;W5tIgNoYOvBB964cRrKxpSlzbFnVdYmj04+YoYYynp9K53T/ABJFeMWEiRyIcbC3INS6yJprSaLc&#10;Gh2lsocY/wDr1zWm6B5u66hf5+pHoPWsowSR0Sm1ZJHf+H9Smuo5HMm0qT360zVtQWIkzw7v9o1g&#10;eEZmtbqSGT7ud3XrXU6mILm14QEgZAIzU8obot6BNbyW4aSMAHp9KdrMIuGCo2wY4cdBWNqF80Gi&#10;u8MO2ZE9cVF4fv2uokE0mGbBYHoDUuNtSlNLQo654ZhuIcOnmMfvOOorn7/w5Z20SMuBKnKOOCfY&#10;16OsDWt0dsm6JuQDyM1j+KtG+2oLiJynsOma1pzsjGdNb2OF+wLfXAkdhGyj7wHJPpWVqwLO8G4l&#10;k71fmW8trl4ZGLAjjd1FVII/POWYFm53GtqM7Oxl0K9rbzQJCUfYkjAswr0vQybCHfg4KgnA6n2r&#10;z9be4jjKYJB5BI4+tdroF1MdIVJGWQRjAz1qpVdbMmEbyN6zjt9T+074UDlTuEi4DVmXOg2d1Y+S&#10;kO2QZAYDkGtKw3JGk3zAnsPT3pt7eK2YLeTaw5461tSaa0HKHVnndxoFzayyytGslqoO0+n+FcbN&#10;fMlybXy1dGf8ga9omhklsZlDgkoeK8kfwvq11fzSQQsMMSpwMdeldF7R1Zl8OxftfAcEV1HdsqyR&#10;thhhc5Bq7fpcW999ktbdpLQAMEI6V2XhuRjYw20sfl3CDaQ3qPetlIbZJxcTWiBvuliM5rzZVW5W&#10;Z0qlp7plaTaPb6dukBTIyDXPazp0bWk1xcJJgZK5HH1r1COK0ltxEsfynpjtVS70OO7sHtJcOG/i&#10;9vSinNxZUqbsfLmszpbal5OxgQfvY6itazaL7EzswY9RzyK9K+Ivw8ufsf2jTYVl8tcnC8ge9eH3&#10;c1zp108cjKJEPAP8jXoKfMtDmi7O0kdj4Hggl19p5gqMozFn1z0r2TTtT3SLmTBXrjkA18/+HNQW&#10;S7WZmJOeBnGDXqXh6/SO1Z2OVz3/AL1cGJ5r3OilFJaHqOn3imGRpVGHH3s96W2dkcYbdznNcvoV&#10;+14A42gg4O3PIqe41hbHWEtZF2rL3IOK8+aujpsktWdokqqgODk9afJMsahie/FZRkkRY2UFlIyc&#10;VV8Qag1vY+YqtleeBmsacW2NNLUpfEG0l1JYUt5QsiuJE9ffFeV/Gnw1qNzbQzPHI235s4yFHua3&#10;dQ1bUZ70TZ2bDwVPIH0rp7nztR8Jy/8ALXfG3GK9SlUlSVjjr04VG2mfJt1F5DmN/vDr7VWUK8oX&#10;sSK6fXPD+p/aZpfsz+XuPP8ASsRNPmVslWBB78V6cZqSOSE4mr4btETVp4kkG0Kdp9RWkL+3kvRF&#10;cbnnU4U+1ZWg2F1dX0qwb9ypkkdqmvtPOnOlxdMVcMGBPGSKtrQptXNm0WK31VJ4wjK+RJG/TBp8&#10;2n6fDMtxbzrI+cPEDkD8awRNJql6sqqI3b5cA9c1WhtbyHVTxJtRssOoA96xcG1oyrx7HrXhe6sI&#10;oGT7PIjAZJ3ZH0qvei2uboSqwVV+YKTg/jXnL+J71LkLuVVU8YH861hem8iW5Y/Me4PQ1iqclI1u&#10;rHrvhfXlysJbBxxiurluodQiECKCc5znpXhuk3FwI/3JYYPLjrzXX+HdXntQA7liOpbqameH6msa&#10;qejO+klisbYxBdxz1NQ2j+cN6qDk49KoPqtgbYyXM22Q/dHvVG11W5lDRxKEU/dbqaiEOXUJWujf&#10;ms2Zt1vJ83cZrO1SRrVD5sqBvX3qKOHU45Q+4SA88cfjWZqutyShrW6hQAMRhlya3U2ZNLozotAu&#10;2uo3DLkdQwFSyGZ/M8tgrLnBzVDw5fCGzEaxoidhjvUizmW5cHCN1Kg8H6VhKLm7mivFK4h1ArEV&#10;kuFil+6u7mrWg69LZ25S+Y5UnBx1HrXIeLVktMXccZkBbp2p2h+IrXV5ooZl2SquCmKwqx93QIzv&#10;K3U6LxtrqyWsU0EhUYOQa8r1rxkGDWvmruHUbq674nCOOzYQ4jAUEbehHrXglyv+mF927B4PrVYa&#10;ipLUmrUcZWRtarcNcZYnocg0/Q5ptwldm2A+tJBYSTWzM5AUDOc1XSX7MCqnI9u9d8UrcqMU3e5s&#10;eIPEBVDHArKD1J71x8l47SbjlqmvpvMc88UWVi0ymTa2BWkIqJMpOR03hTTFvIXlkkCALkqxwaq+&#10;JrKK3l2qV4Gfvdalt5p4bAQQqpj5yx+8KyLuOaVTuyeKq8RO2hBpd41pepcwth06GteS/uru4GJP&#10;mkODmuXuv3eQOx496ktppG2tuwfbtSkrlqV0eq+GrfWI4UjPmNGxG5SuQa7q30d3szcR5cAYdDxi&#10;vIvBmpapJfpGt9MVB5DsSK9u0GaeW0+yzlHOOHBxmsfZRTuaW5lueVa/dSWd63kyTL8xXJ4Jr0f4&#10;cQyx6akkkjSF+etUfFPhaCa82OwJYblz2qHw9a3tjIIYpZEZTgbTx+VYTfNHQzoycH7x6fbylCFk&#10;zjp1xira3CA5Vjj3riT/AGpcXSpeTmNTySnBI9avaneSWbLBE/nRY++fvA1wulrqzsVTR2O2hnVo&#10;znrVeSC1uFYyMcgHvXPaNqVxMFjk49G9a17iyuSQ4kKxn0HNVypbA5rqiiG2O0UTfL/Op7zw9az2&#10;rLIodmXIb0ojWG2lZm5I6Bqq3XiTfmJU+Zew6gVMqjsPkjJas828S+AWa7dreMnJ6elc5eeEby0t&#10;mEtvtx1zX0DYM0saO6AnHU96wPF8m792U69MiqoV5XszlnhvZRckz5y1TS7i3O4QuBjI4qx4LLyX&#10;8iyLj0z617hc6Lb3WjfvYhkKe1cWnho2Vx9pVQqEZHGc/j2rulVdjno1JRmlLY7Hw1dRqiRSEEkA&#10;DPrW3clVAKck9MV57pksnnlZHCBT1zjFb8OrKzom7cR71xct3c9bmjJXR0E+oNGqqwJB4IBq3Z3m&#10;ArZIHese323DL24zV1I9nyZ+U9aLWGmzoLe9RwrKR6YFaVrIWNcnGhtyCGYrngE1raZelsKamSTG&#10;nc3pUEkZ7964jxVAsbM4U7vauzt5e2RS3lna3cJWZQfwpRlyvUwrUubY8ofxFFa25hZWJUYHtXOy&#10;3X2qcvkgE8V2nivwfFLO0lu2PauPl06e1uPKZDuA9K7qc4nHrf3kXrKa4YGOMjb3BFa7Wckdt87Y&#10;OO1Y1rFNAok2yD0JFX7jxDAsAjmJ39OnWpqpS2Li7CWsssTlNx64xmtKOYk4YiuYl1i1V9zZXPQ1&#10;LFrMbDcpByPWuXkudMNtT0CyQGLe2OnHNSWpEk/phuTXKaXqUssQzIQM4IHPauktH22zyAg4Gaxl&#10;Bo1aNaQj7ozVOQnePTPINZ8dxdTykrwmeoqeG7Duy/fI6H6UnG2glJMvRICNx4HpmrUJ+Q5B9qq2&#10;csciHHJqaW5WIlWH+FTKOhTK0iOp3MCfU1j3RkaQuoIBPSuktZYbhex45qLU7WJLKR0UDAyKxSs9&#10;TCqmjkLmSBGzI4B781h61JE8ZmSTlM4rJ8V6hJFdMTkBT+FZVvdpqURRJTs77K7adKNrsyU1KOxl&#10;eIZhfMYd/APes1dKgtYFdFLMevFa0lpHHMyBWL44zSmxugFaRvk7ZHWumM4xVkZwV9Tk9ZtmcjYp&#10;UCoLaFkVgRz6EV2semfaplZl+TPI9akvdItIpDt456HpTlV5UJx3OLgVk+taunAzR+VzknFJq9md&#10;5W3DHHJwMVZ0KzmglSQq7AN6U+dNXFBX0Ztad4TMgEmfrXVaf4fCoFlTGB1PejQL4NKiSLyPbFdT&#10;dv8A6L+7U7iM5rlnVkbKkrabHOnT4Vl2IwzkVFeaC8kZMbJz04pCtxHcElup5J9a6DS7eSbDeYCA&#10;vr0NQ53sZuldXRxcGizRylbkMoJ9OnvV+3020tXLrgEHIxXV3ejtcSiSSTauOlWF0S0FuI1wMetD&#10;xEk9Co3scVdW1rNh5Iw+3kKemaytW1fVGARFSOJeFVU4Ars9T0EAl4JGwvYd6zl0meW0dXibOeDi&#10;sKuNnfQhO6ZweoXsi253/M4HQetc1LcyzIzK2znnHFdF4q0SaOVgOB6g81yUyvatyd3rkV14dqWt&#10;yFK5q6XLdcNvd9vQE1ppeMxCsAp7kVjafPIWBVQR7d602R5AG8s5z0FdE0upq9EakN75QH7w471q&#10;WWqs2PLGcH061z4gMigElccmtHR9sM6qeRn171EJKOxpBtuxj6BDqU16rzIVT+H/AD61p+MtUmtL&#10;JLVWMZ3fn7V23h4W9xBGtxbJE6nn296d428H2PiLSt1tII7qH50K9/Wu5uHNcxpOd3I8knm1C3sP&#10;MgkYxrg7c9M05NYtry0ijZB9o+6SR1FdDq/h2807Tha7WdnXOSOprA8IeHLqa/ngnQh1ORVLltcU&#10;5OMU3ub3hC6ddQKrgOq7sE43Cux8P6gw1KSF8qTzk96wLLw3cRqtxGpWcZUZqsJGtkb7TIwmVzjn&#10;tWEoKTuOHNa50vil7q7nR0kzEpAKduvWpYLmO38qNkQqvHPTFc7dancz26/Z9rEc4qW6kSPQBNvD&#10;Tufu+9aqC5bGkpc8kei6PqENwu3btXHUdK27O5aK48jt2ry/wzcXkLJbbjIrjdn0r0/TpI5Ut/OK&#10;q68bvWuGtT5RU582htPcmDZgHPtXn3jqwuJvELzW7NGpG4MDg5rvrlVa8ihIBCjIz3NZ3jC3jaxM&#10;igBx3x2rGjJQmb3fwo4fR5dRt7KW1vXE6scq56j6VZ06O7e4cxRg+WhfJPOO9MiP7nOe9WrK6aCY&#10;SwsQ2NpOO1ego22MNbWZVnBeXL85PINUEt7y1mZrK7kRD1RjlfyrWutrkuuM55qjuO7pnnFaWuim&#10;WlZ54Nk8anPXHf3puoadBcaHDYtEjCEnkjqDUttPEW2/d9aJmdZvLCgr2YGpW4LucDr/AIShSwma&#10;3jw6qWAA4IrntIvFhK2Vwuwp616/BAdpQ/Mc/L7D0rM8QeE7LVIc+RHHL3YDB+tVNKaszKUbrTcZ&#10;4f1G3WBHik3Ig2nnoK37iSOVFmt2B3c8V51qHhvWNKspVsJnIPJ2jOQO1VtE8VXdheJBdxgBvlYM&#10;vevMqYSSd0XTnyLXQ9S0u8YkK2dynPWtmR/MGa4ix1qza7jD/KzHgCuosr2C4jkjjyxA+b2rlasz&#10;eLS6l+Dk5HWrmx2xtYA+lV9NT7QMIOfSrk2n3KsrBWXBz05NDsVcEmdFMcikMD+lRzSiQjuQfyqx&#10;fRSom9kPA9Kzo28xCwGMVK0H0LU7CNEUYZc1C0ETBnjOG9B3pu5z8uSBVczyW8yoVJQjrnv6U+W4&#10;O3UsRLMwPyhl9e4qK5EkY3RrjPv1FVre7/0mRUJxmrt02bcfNgg54oV0x9bFMX7M5hkQqccHGM1e&#10;tLjevlkYAHWqSyQzfK4AYc4xSSXMUIGHAFEtdidWa9vPI37tG3CuU8deGrfV/wDS0Gy4QfeU84Fb&#10;FjdrGS6yYCn5vpVa61L948kO14mOSK2pVHBlaNWex4/crd6Zq+ya4aS2YZIOetdR4d1q1sZVIVih&#10;OTk9BXUatouk63E7rH5UjDAAPQ1xd2mm6O5stWhkidMiOVRkHniut1FUOdwaemx019rUf9ohradh&#10;GwzgGuj0i8mLKysHBA9jXnFlA0kf2hFLLjII9K6jSZry2MEjhWRSMnODj3Fc0nzOyJdTud1cSMpE&#10;m4AN94GpvtEU1myP94DBFZzXtvd2+5WCnHT0qvHIwgI8zcGJ5oaYOa3MDUoHF/LGsZAPII6GoE0n&#10;cB9ohXDcE45xWpqe9Skigtg8EdhViORry32BNpA7VLi0QrTe43w9p8GngxwS71B4BaultjCY920Z&#10;6gg1yVvpt7HcFwSRnp2NbVqrxxhVJ3A1ShqbJJaJGxG0bJ8vyZ9OKi8ySJzGzhk6qapx3TIfmGfY&#10;9qnljEkJZDtfGQaThZmiimL9oywBODUUrP5glUg4x+PtWe8t15ihowsinkkdRUk0jODj5TjrQ4jU&#10;Vc0BdYnDFD7+1a8c0d3B5ZwTjg1zkMu1P3hzxitHTJNvGe/Ax0rDW5pZWKuoW8Ekh0+6jyH+4SK5&#10;jUNPms2HlZaMNhgR0967fX7GbULEyWe37TEpZAxwHx2+tZGh6gt9Y+XfQeVOvyOrjBzWsY6HLKKU&#10;jiL/AFeO3v4Ul38EZJHAGfWu0ku4ZLNJFIPGcjk4+lYHiPw7Ml8biyhR4n5dGbjNVpm1PTYVaS1i&#10;CH0fOK1dK+wOL59TodW8ybTFjhkCqwOB615F4njjsbmUSc7s5YcZrQ8Was0lszfbJIzkADfggd68&#10;z13U5JWEIu3mKk43HJx9a3o0pR0FO0VY6KC5i2K+4kE4Pcipnl2ybtwwD8re9cP/AGkyFQsmDwCB&#10;3refa2nw3qzb5cbXiB+YehHqKUoNPUwUzRV5PtjXrTfvIx83PBHvVLWL5rtfMjcNGem2qlxNLb2U&#10;qNh2lUZJHIqtZSxRWqhe33l9K3VPS4+bXQfaXtzbMzWy/Pj7xGQKW11aaS/ae4IaQjb8o7VpR3Vq&#10;sBZ4QQRyehxXOv5bXTSW+Mk8ZqoJyvdD1sdYmoW8WmtdvIFfoB3JFaGi+IReWyLI+wfwg/1rz/UR&#10;O8Sxuu0ZzkDvVuxSf7Igt8+YOtdXLaNiHOx7v4Fubi1u3uJcfZuB1Awceldna3tpqAfywrRtw3ua&#10;8p8F29y2m2rah5hYfKrDg4967/SLi3M4hDLGUGCMYBPtXDKFnoYxlfVE+seF4bi0YLHtHUheD+lV&#10;tN0C6trNliKsgIIDdfzrZg1T995LMpxWj56iI7VwBzis7e9Zm8Y6FbSYJIrIpJ/rG96r2Ul1C7wz&#10;KSpJ2g84q0NWtobgKyjHGSKuebHcyGRVHFYqLhLQ3WsbEE22G3+0MrAr3xUUMUEji5yjs467etaU&#10;cf2uB45MbTx/9esPXdMutPsXbT3dwvIXrWs6iloty4x7l61l+xGcSEBZBxtHamt9ke2W4PK7s59K&#10;8+Gp38jqlyTgfw+ldLpd9G8C2svEZGN3XaajWGtx8sXsdhpOoW/MG5WiYdPWsTXrG2FxJNHHtyc5&#10;A4ArJurebTSbhJnKjBAHoTV7+2oJ4QjHh15pX5tgVtpHOHV1trxZF+YqQMDqK6nUL1HjVI2yMdc1&#10;x13pyyauJLZgxJLHA4FWYtSjhd/tXy7fvdhn0z610U9FYxa1djYg0pZT5xJ8s/eB7VFLpGlyTeT9&#10;mUliDu6YqPTtUkvoiYyEjXjaD2qRrpVG4Ou8dM1Lnyt2IjFPcItPhs7qNYLZNv8AFjvW1Nb+ZCPK&#10;2KMYINY51NGxIVC47ZovdXW3sWulcDAyydTWCm3I1g1exi6ncSWyzWyAEd6yZtdtdE0y3junwGbb&#10;5nUnJ61X8QeIoVEs1pKJDIMnIHBrF8M31hqqy298VlYnIzwFru9mnG7RbbjszrdPs57m4Wa3uRLb&#10;kbhKh/Suz0KWGSHcSSVO3DD+lcn4Yt5oEeC1dY4P4VJz+NXWGpabdosirOrHJkTof61zzikEZaXZ&#10;2V5p9ssBfGUccjqM+tclc2lxaTsUTEXGCK6HUdWax09XZsKy5rLttaS7lKzQAIwwWH86w3RUktNT&#10;GXxBImrRWcspKY4+voa7Cy1W3uLB2mZVx0Getctq+j2drcxagroYv4sdh+NZ3iu9t00YSWQG8dkP&#10;T3p8l7JFQbu3Iz/F91ELiSSHBBJxg/1rmLC9WGTdLuK5wD2qPSpn1SR7eJWlI6nPH507WbRLS1Nt&#10;NuikxuU11QocpzSkm9Dsl1GwNtEuX3MOoHFa0UbWWkm6ziNm2gjA+b2rkvB8FstzbSXNwxUY6+np&#10;XTeNVtmuo4bbP2eJflOepPUmk3CzbWwXknexYtfEAijEbSNyce5FXru4sYES4hl3KfvDGDzXBGFw&#10;/m+ZwvT3pR5k6LN5jbVOOvB9qwjiYx1RUpNrVHbXeo29npU10C3zcAdeveuYtvFS2K5WImLOQW9a&#10;t2F1HdWvkMpKEbWzVHT9Ht01J4ZSTDj5c/yqoYtVG00ODas4o65L6y1DTY7u3gIMgBIB6/j61Y/t&#10;dkv1tWi7Ahm5BrM0u3itZEjhmHkFjlT71q3VmrASKyhk6MemKmUop6m+u5qWhOQvKlT0q/DdLCAJ&#10;WKrng+lc/Y3d1HE/mspweOKnF154DyblAIHPQ0JplaWOnkKz2zeVIjkocc5z7V8ifFa2ksvEVz9q&#10;QRlmJ+vvX0zp11FaXbASBVfpk9+9ZfizwToHi1ZriaMLcMPvqO/vWlKuoMwxEZON4o+WtCvVSQbg&#10;Np5zivTtL1ZW08KqqGcclTgE+probv4Q6VpFv5sbeamPyauT8Q+Hpku7aLT42jVfStnKNS9jnhXc&#10;PiR2PhnWktT88yovfnrXYxS22rJF5y7tjBlJFeWa54dEekQXHluXAy3bFdB4Wv7q3W2tpCMDGHbu&#10;PSuOphpWujr9qp+7Y9cSSO2hduWAHFNQLc2zSBPvggisdtatI5fIklQhh0J4NatnJGkJdHBQg8Ht&#10;WMabRbvsY7eGrK4uRMhKt/EMVqXcdto+gBGAUAff7Ee9JIyoRPC+OeRng1pSLDquneTN93HGa3Ur&#10;bmXJ23OfstO0XU9NddkIEpz5hTjFclr3wvspp99jGjd1I/ir02KytVt0ihUIo/hXpVKG4axuZY9o&#10;KZ+Uk1dOTT90znRjJK61PD7Pwnf6PrVxMluFWQbQRwB9TWD4x8Gatqlw1xIJJUVOCOgHYV7rr99H&#10;dtHCqYDdcHnPrT7a1srIxo6I8MgwwcV1zqyUTn9i/hufKNvFLpt0VO0OnDK/Ga1dA1iFtYkttTtz&#10;MlyhSN4zho27fUV7l49+F2l6tC19pcZ3YywXkj/61eF+JfCes+Hr+O7VX2wyBgSvoamhiYydieZw&#10;fLNGL4g05recttPzE4OO1WPDEzsogG091BHUd60PGE8hnKzRlVlAlRxwMHqK5/RmaO5C5wP4WHau&#10;zcuNlseo6ULVrMKq+Wf41J6H1qS4vLe3Qr5mGzjrXNWK3kqyxpuk8td/PUDvWbcXnlXUiXRYD1/u&#10;/hQ9i7pHeWk6XCLI+WAro9M2rEZkfCkAivM9LujJCfKmZouyrW9perS28iwynZG7BdzdAe2fas7R&#10;Y+ZI9M0zUhhtiHd0JNc7rEJm1Isqtkt2FX/DUn2m5MXlvG68Pxlc+xrp5tCl81J4gGB6nuDXPKXL&#10;ItpyicPqUV7Da+WkbFmHGOMVa02/NhZ+RMrSztg5x0rf1nSLz5ZjGzhOo7iuf1HMMqqsBZvUjFZV&#10;JpiTab1NW2sv7TiPmOdrDpWPL4fTTNTSSAsDwc10+iuI7KL7pz1xWdrmpKt2I9uSDzx2rnUnzWBw&#10;WjOU+I8epz6fhYdsYH3hzmvC7mSS1vSJEGVbp719L+Lb7yNAZGhV1dflbFfNmsfPqszsMDdwMV24&#10;WV7oiurVE7ksl9JMdy5TjoppsTPIwXaeTzUdqPMuFjjAPpWtFbSwTKzxFfXjpXXpEylIqLZtK4WN&#10;STmu10/R5ZNHiJj/AHmz5gvSs3TrRY5UlZgwz06V6X4fntEt/O+TAH3WIwBiqTVtQjFu5laB4fgb&#10;Sz+7j3HnkciucvtOWOS5jjjUsv8AeGOPYV1s2v6ZFeusZMZx0HQj1rkvFmsPdalELNVX0PTP1rKL&#10;94Uo2SZx2q6Be+WblYy0TZIK9PpVzwj4Tm1KB7hQCkZw69x6V6j4SuNJvrIWupQm1lx86yJ1P94V&#10;1miaJouku8yTRTQSocGPHB961bSYuWaemx5X4Z8Oz2OqsUKknhd3evSdG0rVwGZfLORwD92nXRsU&#10;mH2eNCxPpyCa6rw9+7s8zZ4GR2rkr1eVFJSWlzknN1pl476oDKCOAD8q/Srdjr+lhCvyIW/jHrW1&#10;4kW1vLVwxVJRyp65x2ryy+i+z3jTcBB1GOK4IT50VCbg7SOj1nxBc2Mgk3F0Y/KRzxWdp3imC6vw&#10;koB5Awx4NcF4m1/efs0LYXsPSsnQZJnvVk3/ADqe9dUMPzq7NlVs7dD6bsntHs0kjdV756YNdNpl&#10;3FcWqxtgnHBHcV534QvHuNORbpA8W3GCOlbul3y27jySPlPAPSuStFwdjoTTfkWvFMEkLebHkrnk&#10;+1Y2nx2xuDM43euT3rtA6albANGFauN1HTZba/ZArZJOMdMVnCRg1yS8jqrG6VolCgYxxisLxXJG&#10;jCSQY29+ozRALxIFZF+tR3trdXVo3nDoD2rNuSZ1SalGxmWGtLLObf8Ah7+hFXdTWGW1MYAK4ywx&#10;jj2rhZlktdWy5IUEf/rrXuNfh8pUVtzfdYev/wBevQptOK1OF0udXsVL3T2eF5EAUZ9OcdqqaPav&#10;HP8AvPmAPBpNV1S+ZfKto+fTHWsi0udYhmPmxtknI2jpU25Wa05RjbmOun1j7C/PPpTbLxMLibDk&#10;5zx/jXLXn2i8Ub9w59P502KOWyCt949uKS5ZdTZV9fI9a0yZbqzBZunfuKuWkSxvkdK860zX7lTG&#10;uxlXo/bBrstL1KO4C5kIP0qvYyNeeD1TOoimIxtHNWhMRCSSc46VnWU8ZYAEsPyqXU5Gt7N5UUnA&#10;6Cs3TtuTKorXMu/vAjncW696rWr2l428xozdORXLzXFxcXbghyPocVJHLNayDgg1c7WMacoy3Otn&#10;tLVoSrxgZ746VyOu+FGZHltcMTz6Zq2fEhXEcpGPU1MviaNAFX5s9CKxg5RZVSlCSued3PhnUSzM&#10;xIA/hPep9N0G68reX4U5bivUoQuo2++Rev6Vnf2bKkpSNQykVrz9zmhCUXqYGgwNG/zLu5wTntXS&#10;zK0tuiR5HYgelWbWxigHzmNRjvTZ5II0O192KhyXQ6JS92wtiI4IfLYnvz2FQ3MfyHy2GT3NUJ7l&#10;5D/o8Z5PzYqeCz1GdQxXYgwcMOtRy3dyL3LemS/ZY/3jA/Ss/WNchWTy92DWtBpczQOrbSxrltT0&#10;OUakgZSADhv/ANdCV2KVWUbRsdD4fvjIq7EYr65rp418+3ZCM56jtXOaVGLW3EaKBj0FadvcSru+&#10;bArGcdTpVmrM83+JGhKDLJIT09eorj/B8EdlHJ5agDnAbtXq/itY78bHj3DnGK42HQJVlYKG2AZ6&#10;c1rTi3Gxx06bhJs5rUGk+1PLtAPpilje4udqtnHQCrms2Mkc3zKcHuasaZbjYG2HI9q0UUiqaeqL&#10;tlaFPLHUBRT7/SVmQyLG5461raHpzSOTJvCjpx3ru9H0a1ez27fmxzkUVr9DZ0+ZbHkkWmrHbM0l&#10;uMZycjNbGlaEZrfzI48Becgda9AvdDt2xCI1Knqcc1Ye3tbHTvKQKpxjAGKzjq9SfZ6O5wMenhbq&#10;NUABzjOK6gaXJ5Ax6VQIQXokPPPrW3canBHbDDgEDpnpVzgrCpxagYtzaQqpE0QPvioLe6gtQRHH&#10;jPXFM1O6WRSyycDrzWP9rTeeD71FGg27kNu50cl550OeAR+dR22pIwMWSGHqawbrUY4oS2P8ayUv&#10;Imk83ft5znNOrQsJL3rHcLNyDvGD6VpWRXG7aDnrXD6dq1urESTKMf7Wa1bTX4WuDFGwOT6/yrm9&#10;gXTpakvjXw4NTgL28WH9RXjWt6Bf2zyfa1KoGwOOTX0Xpt2rRgPjJHNZXi/RYNQtjJ5YJA7VpRvT&#10;djKth3B80T5+0y0WGXazZ5/Kuus7SGa23KwDAdCKW48KzQ3LMN+3ORkcAVKI5LQ7VViB0GK0rTbW&#10;hpTSlHUx76OSLCdBnk+tSWMkKkOX+YdicVratYNcWY2/LKV4+tchqdrcWZ+Zsr60UJX0Fbk3R219&#10;qcttfyw3EZjKsQAKv6L4geOcRNgBzhc9z7VN4o8Mzahcy3Ed4YlJzh+mfrXNQs0TYnTy3tpNvH8W&#10;O9elNxktBzbcnY9RtZdPvpSr7WwBlT61zvihINP1kyRwiNNq/MorH07VPL1g5BKuoxk+nrWxq0wu&#10;ES6lGVdcDnrisI1OWerGlFpp7kuoThNOkvLYbl28juK8/wDs7X0kklwcHOQfeu7trSe60uW6jUJb&#10;lSoTvx61z2q2n9n6V5mNz+YA/HIBrri09ibuUFE5vRryO01B0mkCxqflLdKTXNRgu3L2xBCnjHep&#10;dX05GljljDEH74x39qTUNJjKI8DBHz86nqPWnzpE8rjdI3/Bl9FOq5Y714AzXewyPcPDbwjDcZ57&#10;DvXO+FPD9lbWtqy4EoALehFddawwT3guoXy8XDAdK4qk02zOlztPQ6tUEsUZPzSxjG7GMisrxHOv&#10;9nyhvTIU1ee5FvAZpCFVhxz3rndRv4rrzLZcOzDhTXLSi5SO2CSVzmPOVhwcD61NZyYkB5NUrjy4&#10;5Cq9j2pn9oW1ihluTtQdDjNery6HO73NW5/1gZcgDqKrq+eRj6VHFfxXiCWHdsIzz3q9D5JQLj5s&#10;ZpJg3fYoiQeeyFSrAdPWrUcy+WORmnPBF5wfbhwOGqlfL9n8shSVDqWCjnGeabSBXNq0v7YW6wuM&#10;StJtDHgfStbUIfsKRtcghXxhl549RXLatHp8s4ks4mh+6zYY4Y+oHapv7QlniWKaR2RThQTkUgWk&#10;tTXZ4ZDs8xW/2T3rn/EPhTS9VBd4xDKOQ6jv2q26rLhlYYH6VBc6w1nExeNpVBHQ0K42rnFf8Izr&#10;Ok60l0s/22ENz7D+temaTJZ2uWdcSuoJQ8GucuPFWkPJEvlSpu+RmPQGrGnapBeXqQ7mEi52OV4I&#10;/umuTE003czjGMZc1zsk1GO3eOSLbGM85PFb9pfGTDbsjGfXNefzw3t5ftbQvFDDtBZiMkHuBXX6&#10;NBJbRKjSCQhcZrCVJG7n72htNeRMpWReOhqnfaaogM1ooIHJApYFVgyYwe2fSrNnJJHJsxlT1B9K&#10;zlT0L5jC84bQHUhh1NMvvs81uVyQQQQ3TBrY8Raaslsbi0Xaw+8P8K4Y3DMzRspXacHJrOKaY5SU&#10;VcZfTm3uBIvy54duCPrV6C68xAS6thc+xrICpc+ZGzFsgj6Gqlsv2O5YNuVW4wTwKtq7uYOr1Ohv&#10;niYKyNtJ64rAu/7RhikcL5sfUZODV64lWIhZMlTzn1q9qixw6WGhkVg4+6evSjyEqrlKxzem6vdT&#10;Bo5IiitwGxjFadnGeW3HHp61makzWWnFXgZQTlSB0zTrC9WXYofLd/rUyT3Qe93LUN3NHdt5bFVB&#10;x0pvivTodasArofMTn5eKtu1qtmNwORyT71DcapHDbCRVO08fQ0lN3uXd9Xoc7p8z6bCYWJEa5yp&#10;7Vf/ALW8mNZSWaA9hVTWpLZ4wfLl8yXkEDj8axNVkEdjEq5weQB/OumhG7uYTStZHbQaol0AttlA&#10;w+VhWrppuYYGFwxkyf8AOK4XQNQ22KKoG9TkH/Guq0zW4Z5BDJhGx09a2lT1OX3pM6MXluLcI0e7&#10;HXnpVOw1GzmkdYsqR96qDTJJMyL1IwadpOkCMytDIzSnoG7e9DSsWpOGiOkimk2jyuUp8bs8vOOO&#10;vOKz7NrqEKk0Z479vrVPWdQazlQgEBu9EUmtDWMpmpN56354DRE5BzVtrkR4BUD1yaoaXMtxGJGP&#10;J6irlzavIg2jPpxWMmjrpzurk6mOdOPwPpUUto7cKw+tIlrJCQvOcc4qxDIFlTzQcHgHtUq7RopX&#10;RVijZA8TLnnjNW7VUK7WGCOnNWpLeOYj5sN2YVS2vHMyFSOwz3qGikb+nsY2VexHUVzPxEt5bBTq&#10;tmrNEV2zRoPun+9W5Zy4iBxynNWpvLv7CaEAMsi4IPrTpvlepGjPDP8AhMr6OQpMJyF+7k9R71h+&#10;KfFN/JJFcWZuUjPDoV+U810mtWf2O8urea23JuPzAcj0xWXf3N5c+H2j/s8XDQ4LFRg7evT1xXpR&#10;UFqjPnk7q5xPiDzLy384y7ncDIXtXLS2JXaqhnk/u966ttTs54XEcTDjG0jBBqoY5o4TK0DNhtyS&#10;hc7T9a6E0c049bmAdH1NXXNjKEbkORxXQadDFYvGzszhjh8jkV2Oi6wZrKK1vrIom3k54NQah4fh&#10;vH3Ws3l/3QTSlysz5XvcgbR7a6jCLKjNIMoSeGHtVO28JtJe+WylEB+bIqzokEmj3bpeTJjOQCcj&#10;Hse1da15Htj4AlmHyt2x9a86pOcJabGkaakjjPEPh5pI/s9qjEL/ABqOfx9q5K901bNfLaYGTHTo&#10;a7/V4biytJbiG+Oxc7k7fhXm17qDvJJJcAFy2frXTQcpK5XKiRbhI4ljZvMfPCk8it/w/a3Bu47g&#10;7VXI+U96521tXvTFe2xV4w3I7gj1rrtGhuGvg1xJ5UW0cds4rWdeKVjKaPRbXWQLQW5hQoBtXA6e&#10;+azrPVHkvZbVmwUPLA8j0FM0pY/KZHYKy42nHBFZd5pl8utSXViRh8YB6E1yQr3dmEUztbHUAJo2&#10;2lmXjAPBPrXQWOp3N0XjgwGPy7sdK84jvZ7Bd9wwOwckLgmul8F63FqiNJGrRyHhsHGPc+9aKK5r&#10;m60WhJq+oTJetb5+cH7wHXHpXReG76SZo0Q53cMT29TXJarfI+uPFcxsAwxvC8DFdF4YeK2ifY5Z&#10;m6ewpV9NhqPvHoLxxpGvlnPFM82PBVnG7+7SaZLHJaqXYcj1rnNSFzb37yEs/Ocg/lxXDJdTpjoZ&#10;3ivw/Mt013HDtifsCOvsKx7SKSAHOGPr/SuzS+W8ghZ+McNmszxBpKKjXFqNh6uOxrDmdxSjrdGH&#10;Ne3ElvsG6ZDwVHNYlxPI0wSD5cdgas2UkkUTh87C54z0zWtp9vYxhpnA3kZJxmt6CtK5hNuSMu21&#10;GbTYmkALt1bI/lWM91Lqd7PPMxKMoZU6YPf610t0tvNGWgBKdfYiseTR7mG6l8uER7oi69t1ek0Y&#10;qUrcpQtrq4tphbwkqrHgHofxq/BeTrIRNG2PWsOG71GSTGyL5OoC/wAquJq8PlnzfvoOa52tdBqL&#10;fobD3rSSrEoAJOTxWnqOjy3emRqCQxPIz1rN0Ga3uGiYrywB5rvbMr9iXaNwxwe4p3SNIwueL+Nv&#10;D09gjvCcjGQoHSuJ0a7l02+NwTyexPFfS91pNvqloy3SZGcGvO/FvwotY911pssh3EkxmuiGIT0Z&#10;nOEk7pFLwx4lR9Uid+Ux07ZrvYNQ+2yCNYxtPRs8GvGdNtDo+siF9445DLnbXqHhlZ4/3/34yOAR&#10;+Vc9aN5XNIVHaxp6ndFiNOlRWiz0fO3n0NQQY05tshUxsflOOntV/T/J1C6+0MpaJeBkdDUviXw4&#10;2pabK1jMscoXI3NgGslHWw7t62PN/iT4sVJo7eymJ2/6xR90+1c/p8+o64r29vHtWVdpkB4UexrS&#10;bwpI4lg1GIpJkjd159qn8Ng+HYZNOmh82HfkP7etdkIRsRKU5vsja8OaOnh3Rw8bCZjks59azfH6&#10;zNotpdTwxRJcMPLl3Agn0GKdNruky3yWzeZbW+cMDkp/9YV22ueH9L17w9ZWNhPFNHCpOxexPpXQ&#10;kkK1tInidze6hpsse19q/wAJzkMK6y416OTSoLgMSzEK6MejdKta14St9Psvs7ncjrwHHIrnJ9Jk&#10;i8Pyw+dDI6OJIzvGXXptB65HpXPyJ3XcOaV9i/fXUhAZeBjqO9ZcOqzWrGNyTGeW21chZzpSmdRu&#10;VeMUR2ElxpjXy6eyRRfek56+9cdOmuZpopyfQ6Hwre280TeYxiBHU9Kl07VLXzbndMrhHx16Vxeh&#10;6pZyXLWrBlZvlK7sZHqD/SteLSrMP5dlLJtk+fMnUHvmtFh/eLVRpLQ6eG/QzeZC3mKvvWjf+IlG&#10;n7I1ZWyBz6GsXw4kUTnK/KhO8ryB71Vn1bT5NVuLGR1aNWzkjGMc0To63aLU29TqLPUmEe2fJBj+&#10;8O/vUY8Qf6PtUbuyrjk1kXs8UzRzWEvmRbRyOmfSuk0DwvHeWpvpl25XcwPRT9acKCaJdVxdrHH6&#10;3qxa+WJJHUrySWxXUeGtYmWLakn3hzk8Vwvi3SpbHUpWy5VmJViO1N0h5jpUslnK5khO51B5+v8A&#10;9aqnQUYiVdN3PZINVhEO27ZAo/vVTitLO71PzvLHkkYwOAp9a8tfxO8kCQSMzEdc/wBavaZ8UNPt&#10;9lrdW0riI4Ei+n0704UXYJShI634r6dPD4ddtPjI3DqgztryHSLrV7i32Mzk22ARmvc9D8V6Hr1k&#10;YY7kDdjbFONpauE1aXTNB8S3UNzbsizr/dwCPUe9VTU43TM6iammnocXJd3V7fwxySPbspxy5x+N&#10;epabql1b6da6XG22Yjl5Oa43S30mbWXkjdJY1OQT2FdLfanp9rrkFw9vI1sI+NnVeOtOdtrFQ59W&#10;2dRLJNYWnlr+/VvmYhuh79a1/CF/DeWa7HYoc5B7V5brXiFt7mzidopsEhic+wFdZ4LvJpbVNkIR&#10;mHIHY1k6btqbKcb2ud+00ds+BnBPGfWsDxba6lNC11axlwgyQh5rSjZ44gsgJJ9a0bWbzFG04bp7&#10;mspS5HdCabVrnitrq1+uqruhkj+bB3jpXdRBtRssybtydgeSPWsDxtJZWHiMLuXJbqegOelbWi6r&#10;D5gYLt3/AHVHT61tKXNFSRnDqmzZ8EQ6u2ryWsMbXEKjlcc4PTmrnxC8Ox3+mzWl5a+XJjchxg5r&#10;U0DxNH4fjW5WOJpZWC5PHHpXceJ/s3iPwj/adqqmSNcuBzgdxVfVk1z9SJ35bPY+MfH3hW8i0yF3&#10;t8mJdhx0wK81MDW6Et8vrntX2Dq+kx6xoLWvmDzEBHI614/rnw5gddsrur7juA6U6eJ6SMHCVOWm&#10;qPNPAtxfX2uG1guGQ+SdjD+vtXat4OW+BadQbg4+YnkGum8N+E9MskjW3jCTx/Lk9TXXaZp/lxnc&#10;MtjsBSrV77GipufxHG6J4MQW6R+TsIHzADqfUVau/BgdmRo/oK7UAQsHIIUVrQOky8gHjjHpXI60&#10;0y1hk0efaPpt5pjLJGWAQAPnqa7vSbzdGvmHJxzxzVHWrWTG+MgADvzmq2nzrHjzWYGnzuep00Y8&#10;nunSyzFc5xtIrMv9Ch1FDIj7H6gbcjNTGRJQF2ttA6k10fheCJXHmNlcBhSjDndky6iVtUYGh+At&#10;ZmhMsK5h5yAOQfWuJ8Q6YNN1CcSq4lUkfNzX0lo+sPHOkYKJF02AcH3+teSftW2kekaeNZtI8mb5&#10;iRwM/WuuWGVvd3POnNwab2PEvHmrSR6SIjjABxz09q8UvW82ZnySfWtnXvEN1qc5+0MFQcfLzSaR&#10;p8N3l1cSwk7ZNhwy+ma2ow9mtQlecrop+F7mG11JXuF3R9Dxmuw1+aMoJIo9pGOR396qWWgQRXZ5&#10;3hBnpXZW+nR3ENvCqxlMYZiOg9KHUUpFKDcTjJZYZVSS1LLJj54yM4NWIbi9aHYbYrzgZ4JP0r1a&#10;y8N6BpdqzzNbuGGflO5lPqK5e6kSe+aFIXKqdqsVwTW91uR7yZwsen6hcTPI+5EHI5z+FWtP02S5&#10;nCzHODgjNddrlr9ks1yQx6nZ2rjJtTltxIitJGz5wQOhpcw7RTszuoEgkSOOJkeaBNu4/e2+9TtC&#10;Yowu/G49AcCvM9K1q8/tBBldzHDOT8xFeiRBns0lZ9oI9OKzqOUmaJJq6O00i3t4Ql3Md4C8g10d&#10;nNDqFu0MG1FU8Edq4dGYaQvnXHlNjC7snj2x1rovAyMIGSOZZAD1GcZ/GsZYeUkVzRcrWE8TW72x&#10;QfNIp6sK53xXpYn0fzoVxhcntkelem6hpzSWDSRI0jEcgjiuE8UGZdGmhkQROByBWdaiqduVHNNJ&#10;XTPnfVWWLUWibOVPPFdb4BEBlEkaRS8gFH4P61zuraW7300wJILdP/r1FZ3J0+UM2cD3rvp6RHRe&#10;iPd9M1q0t7J7dYFRkPKg9BWnoV5Z3LFg4IPQA147pl1JeeXNFOEBPykNg/Q103hq8kt7pgZwoPQ4&#10;zk1x4qUWmdcZe9qe4aVNjYgBI9qPEK+ZAGRcuv8AF6Csfw7ctJZQylsHoccZro2RJIeclcZNeLzP&#10;mNKmpzlpeEbY2wT3NRazqDLC0UI/HFJfWot7o7FOCevWotRWSOyLqm5j261tJ3NITfLY878UTXnm&#10;ER5LEHtzS+EPDuoXaBp12ZOQG6n8a22iaW6Vpo+MjIPrXXaU6rAiqACOh9KuE5QWhMabbvfQzofD&#10;UkaY2Fz9Klh8PSSIzSRnrnBrpEulUAs3JqeO7j5PBrKcpSZXsUcVc6GqTf6vBA5Iqs+nWHmokg2N&#10;ng9K9F/0e5GGUZ9a5vWPDHmTmeGY+wp0mk9TOpTcelynbaJYywbY4s8dQKB4X2yB1umiHoGwapXM&#10;t1YS+Uzso7k9DVyHV2aFFkdSSQBzXTKo0rpk+yhJ6GpY2TW45uGcjuTWj5jGPa7EriqdrJ5qhsDH&#10;rmripEwKlsZ96y55dTTlsimGtBIVWNeTzgU5tPsbknaAH7iq8to8MpeHLrn7w5qa3M4bO3GfwpPX&#10;UmNtmjlvE+irCd20KinnArnrVo1L7tvynqe9eo31omo2hhcfNXNS+EXMxxwnerhOy1M7OMrdCpoe&#10;pxxJjzMe3Wt6x1SOWXaoJz61Rbw15UXlw8E96gh0m/s5d7AlQc/ShuMjVTS0Zq6rCt0o3MNoOaqT&#10;JDHb7Vyxqte6tHDEVkwGHUVFpt0tySVcle2e1EbkuKexfsCIOdgye9a9tc7lz1HfmqaIjRhWAOO9&#10;Pi8tW2oQfpQ3Zji7G1a3EfA29qnaC1mYOUG/1IrIgZice/WrCTHdgE1Ml1KdmtS3JZxA8Rg/QVXk&#10;sTtOMj2q9FcqgXdzxUjyJIMq3Xtis7mbTRx2rW7RyqcYwetLZQKzDjBxWlq0JYljyB0qvYKo3bxW&#10;yrWjZjpS96zMvWNGtrgHePpiqlroMEH/AC0H4jpW3qDNtBRDwPzrFmmcSkM20dR71Pty+WKZft4W&#10;tGXaxZCf0reXUGiKKrY46H0rn7dh5IZck59as26ySTA5zyPyp87kjZO2huxyTTShyp2+uao+I7mO&#10;G3LNjcB3q019DaRgSY6ZzntXLeJL1dRYJFwvbBrHnux1bKNjmr7UZy+5WKru49qiuNSeSMRszbj1&#10;Oav2+hXMjbt425zg+lUNYsYo2IGdx6A9a6qb5tzku1oyG5uJFtmVWJJrLgvn8w7yQSeta1tpWo3E&#10;Z/csR2po0OSMnzsAjqK6YzhHS5Ld3dDk23NsATkEc1matpDm0PlNJt9F7GtpbUouVyPw61p6TG/k&#10;ssq8N696znVQ3TueZJF/Z5KzE739T0rV8ONNNdqYssoYZNdXr/hH+0E80IFB5HHQ1F4e0GTTG2se&#10;Se1CrRt5kUpS5rPQ37aeYMu0neMcdq6GG4b7OPOXg1nWnyzRgxhuRnHGa276J5I1VF2r3Ncc3dnU&#10;27ES2UFxATgeuBXEa/Yx2t8E2A9yc9K72ybadhU4PpWbr+k/aj5mBu9TWfPZkTjazR5Z4oZtqtCp&#10;wgySDiuQuJpL1vLJI56Z6V6hrmkvHA+cEEdK4W9s3t1ZxHt7nArsw842MJ3b1PXUjj1KwYJJzgrw&#10;ehriNS0C/s3K3QaS3dzgnrXd+GLVYYfLmOTjt61N4ns5Lm1XaxCAkkVlzuOg6bclaR51a6QqTKzH&#10;cX4HHSuys9BmvNNiVH2/ZkwynnPOeKSRoLXTI2miwgOM4/WtiTV4bXS53tMeY0Y2kj1606d3JX2I&#10;cbNWOcupJbVfsqTEIeSgPGapyW8l000YjLxTD5sjiuq0jRoZIlu7n55CNwz3reS2sFUDEY4wa3dV&#10;U5e6CcpPTY8mOhTpkshVc9+uKivdHmurhGhkAfZtJI/I17TJptpJD0BUj2NZF54TiuMyWj+W/oDR&#10;HEpvU1d7HlMc+taTbrttzO7ZXk8fWtrwLdeIBJcfbbZVWQggrzj2ro9R0u6s1ZbiEuFXqOawrK/f&#10;T3dV3BT29K1lCM1oQ07LU7CWzvrqD542CBeMVgWOlXz3cl3C3lyQg4ycGoI/FM0rLbtLKoPAPIxU&#10;nia/uNPtbaRHfbM+1iD1NXShyqxrdS0uYV6Jo7tgSc7iWDL3ps1tHdxbZo9w9K1LazN0nmqwyTyG&#10;PeobuF7fO5eAeoroTMW7vyKkNqsCiOPIX0q3ErKQ3cd6iE2/DVPDIyhtzDFSxWWxZVmdgwU4H61F&#10;PzJhv1qxDI3kqxxtIqC48rlu/b60FLbQqXOFOe/cg1VkMx3PG2APXpS3jAQuWztA5rj5PFI0xrmy&#10;eY3EM2dgI+ZfbPeq5XbQOlzbvdWura0k8xvlA+UrXCav4k1Bjus7klP4lYZArK1fUr4SMouiYm7Z&#10;rNaOdAJMsysOx61qopIJVElZHW+HPECzaqkN/s8ubjJXvXsOhWmkNpBaGYNIOQ6kY/KvG/A/g3Vt&#10;YuEuWtyLXHHuPY9q7aG3vPDbyRW/m+YnWJhnetcNZJy0Zy05KUm90jt9DkFvY3E0khkMTnJzn5Ox&#10;rptIuPPSOSBt6OMjB4rK8OvDfaGstvAgc8vCwwSPStnTrWKxi3WsZRDyUJ+6a5Zam9OV9i8boJMO&#10;zjsRWjbXEbN0A9KpzwQXaK3KP6g81JBAYvm3AqPWsnqtDa7NaORc4Y9fWs3WdBs74NIsaRyddwFQ&#10;3t0yyxiJlODzn0qdL8FguTkjmhwdjRvSxyFz4dvLSVnhJaNvvADODXHayt7PfI0cTssR+cHI6e1e&#10;0RXO1vVfSnPYWLt5rW8b7u+KhSsznlS3seYrLHc6eI7iJWKKCGU4OO4zVuO2huLWC5j3hOhXd+XF&#10;drJoekvK7+SqlgQQpxmqdz4bP2dl06QDGSMnoafMR7GSOT1CwaeB0ZDs9MVyc9rHaXYmUkOuQR3r&#10;qL3WtR027axv7MBhyHx8pFcb4o1KG3vFmmVlVz/D6e1bwg3oWlpqb1rNDcW+6RlAbPfqasm1tEth&#10;BuDbuQ1cZeeINLSFRaysJBzg1Wg8UCS6gg3sSXHJP6VMaDvcqVrXZ2OvwxyLbMqbZMbR71iSaVMy&#10;tFLFkc4Pb61f1m8aYROuVZeSD61Y0nWoLiU202PMA2kd66KceXUyrSSskcNFdNYwywsMMhIzTtJW&#10;8uLlZoixKntXdax4Rtb62e5AEbE5GD1+tReF9Hg028VnbKnrWkqitoZOMrbE/hW6aKa4ttSUI0i5&#10;jZhjnHrXZ+HTHNbpdEYk+6R2Ip0FjpeoPiWOJyB1x196iulOnWgSFTtU9fUE8VhKXMrGsKLTuzfH&#10;llQxCj3PYVleItLs9RtdxKoyjKlfWnxXHmWa+YcZFQ3scwsXaFgxxnnjj1rHl5XudKs0ZGi7Iz9n&#10;dipX+Ifyrq7a8htgoXDxkZ3Y6GuL0ppbZ5ZLvhT0OKiXUftEohFwwXOCOOfpTlJx1sRBLex39zNC&#10;6blYHd0qnNEwUSDkA9KqaVPbRQrDEm7PG7rXQWtqn2d97Z3DIrLmluzaMkzPinXA6+1WSsdwPmwG&#10;HQ1n69Zy2MayK3Dc8VFpdxI5BboOuTWjTtcpaGtAoZ2jPDDoaltF+y3JIbKsePao2ZHjV1BVx196&#10;fGd/QcjqDQ2rEtHL+Pra3tblbloU8q5GCxHANcYLFibhklXy5F+VQe3pXp/jSwTUPC00cke4oNy1&#10;4jps8tmHt2ZwA2FOentmmpStoDSumYWtaVbW9xG6Jh2YhsDr9a1/D9q1oJVuFD274IVvu4qxczw3&#10;HmW8vDgHZ05NJZyvcyRWbI2GO1WC5U+1dHtnGJz1rcxqTWdpEIrqA/uF/wBYhGcD2rOupBDqoaxk&#10;WWNhgY7fWtm70HUIYDEBIyuMgL2PvUGmeG2xEWyjjqW6fjWPt5NbkyStoiumk3Wona1nG4ccgrmr&#10;Fl4WjS6isZ94d1IjBbgfQV2+j5tQpwuVIyfWq3i6dZ77TpFAV4pCd4HoM1jecgVBv3mzyjxzpmo6&#10;ZA0bOzxp2J7V5XeBWmLDGD719GfEGWPVtNM0MJaVWCsdvBWvHvGXhFrO3W/hBWNiNyZ+6T7V24Sp&#10;pZjqRtpHU5XRprm3nZYN21j831roZdUvgY3ZWBUYBI5NZVhcyacGEaRvns1bkWsWtxa7Li2jjfgF&#10;l6VvUinrYwXMdfpc1zc2SSBQAMdR1+tdRbWc0ogkiU4btjoe9c74ZuLaGGONnG08jPevR/Ds9pMi&#10;DcgI7ZxxXlSTUnYulCTKFx4Jk1K1Z8OJGHIJwK5rTNFvvD9zLYxq/nSZ2EjPNezWV5ZNhVG7FNnh&#10;s5rz7XGo80DGSa1p4hx0Z0SoN2aep5ZpXh7V5mN9qEreerfKjH5cemK7uwsYprUutuQQvIXsatah&#10;Z3MzMylXXIOO4qXS5b2AjZGu5RyD0P1rWc+dChT5XqJCWW0dF3Agfdz+lY2rzXa6b50m4uCQGbnI&#10;9K6+aFNSt2CRCC5A4x0zXN6lpWoSSi32uYHGGyOhrKCtub3SOX07XDGjpIxLdhVy88Yf8S828iBG&#10;K7Sx6HPp6VdfwiVnEh3Y75GKzPFPhb7dCkVmojnU856Y9velaNyHUmk9DFTzJnjitzuLcj3Fastj&#10;fWduZbkMExx/9et3StCh0TSIXQbrkEAseWGag1O4uLoeW4Cp0Pv9aiM05mMVJq8jGiuEjtxLG6nk&#10;blzz9azvF2qXuq28a6bdKk0S4EYkAZjjpn0qlJpt1/aMoWQrGScYPb0rT0LR7RLh/MKl8d25FelK&#10;ehld7RPMJtS1y1kdbqGa3ZTyChGPar1iZ2gS6eOR42YbiR3New3S6fPYtDJao7erD+tZKaFY3dib&#10;KNtsbSBjs56etJzjFbAudPVmd4ZsLmZla3jJx90Z7V3elu8KmO4dQ3TGa5OyvH07WTpcbA7DhWrZ&#10;vYpPOS4mzIWPOO34VhzLm942i7LzOiS4U7oYeX789aqWusNNPLYtGGY8YIp2lBFnEg4UDjPap5ls&#10;ri+3qoSUdJV4JpxSlexfMzyn4gPbaTrAuLr5QSCrHpj0NdPa6paXOjRSWboz7QcD+KqHxS8IXmuR&#10;7lcmOMfLjjJrjPCseoaS7WNyrLFnGW6hv8K0cPdTZm6kVUasep+HtSt7e1khuFdCx5bGea6WzuI3&#10;Qq2ChHHuK47woYJF8u8PmEn16V09pZG3BQMWjPKGlBKRavZEPjPT4G0xryABTGOQO4xXnGnaeuuL&#10;JIkjPsIOwnGRXrOpWa3OgzxFyrgEZPcYrxpb+Tw5eswdpBuI4PUVM1O1omnu3V0a934VW5h/eRE8&#10;YzjB/GqVnpmp6Wz3VvJL5ScMuTjHqK6vSvFMWp2IaCAFl+8uPvVL4Z8UafY389vrFs5hk5jO3OPY&#10;npW8ZNR1MnBX0ZQuLuPUrSO5kUNuHzIwwa8y8W+H2jvDdWbFCrFlweleseKbeGO4R9NczW0wLowT&#10;5lz61zN4sdt/rgGJJ4Pelza3QShdcr3I/Cti0ukRy3kIkQ/LIuMkZrY8QKll4RvNNtY23MAygDr9&#10;aseAo3kuXjJxHJF9xhhetbGpyRxW2QsQdiQAehxTVrXM1FpaHzvDpUlxqKRyeZb3CvkMAcDnrXpK&#10;6hp9pcQ2z3MM14samZAec+v/ANatO/W1IMkmmx+euTmHJOK4PXtJkh1NdYhiMiykB1U88etdEGuW&#10;5irxepFqPie70LxmLqwDLE5IljJyjqeoIpNYiWHxRPc7WW2lYPkDC7WGQB9Oag8Q2cd1PFcJsk24&#10;XPTNSfESC8smt5ZQyxiGMDIxkYqef2kdC7+9qdJbajBDAVhRkiLD5S2fxr0vw3rUkUUDD99b+Sdq&#10;Y4BPtXgfh2O4uLyBzkxsNwXnnjivYvCF/FA8EbRlZCMYI4Oev41lGnKLuaOpcf49tZbpDdeSXV+u&#10;0d6yfA621u00McYLyDAJ45r0aFbe8sri3c7GAI/3T2rx0G+sPFQMLbsS/dxgEZp255WIcVCzOuTw&#10;bY2qyzzxgmRGLMR09xXmFzp1quvySRqCoPAPf6V6jqWrXN7D8y7GIKuM/Kv09aytN0/Ro5vOmKvc&#10;dsDgVo/c0JcFooox9N0S/UreW0IUggoG4rq7nS9a8S6E9tr1tbGeAEQTRLzt9G9akutStYjFbrJt&#10;LEA46YrqNI1aGL7gD7sBvp61m5SizX2d+p4w/gvXdKuHeOIeUvO7PUV2GgxG50lDdRxySMNjDHSu&#10;u8Y31jDFuVlZGHY9PbFcX4Omii1WZmlaSEPuCHpzVNq3MTGLg+U0tPsLGznNvPCSjn5Qw7exrRt7&#10;W40u4a4tVzARjbV8ajYSIElhRwj7gwHK1r2zWl1DiN1K46ZrnlUu9TRU2lpuWRercWsTupVsDNaF&#10;jiOUbkBLDqDmsC5nijC26ncR79KvxXTQpGy8gjj29q55eRqtXqY3jfwWut3rXcbKsowdpHDf/XrG&#10;v9JhivI40leMoBwOPm716RbXP2iIMeDjkVla74dXUJvtKS+VJ3GeCaKc0nqRUpWvJI43xbc+TbWi&#10;hs8EnPAzXo/wG8RC7V7CeVZIpl8uRfQ9Af6V5L8SY3tbKOKRgsig45yKzPgz4kksdV/eMvyHAOcc&#10;Z7/jXsbwMabu2j2vUrU6NrslrNhR5pXngEE8Vzfjm0kSRri2GeOgHSu6+Jvl3ekab4qjXKbRHcY5&#10;+hNcpLNHe2yyFGKqpUg+lebWhyyubQ1TieW2txJb6tvuGIycemK6WHUQwXZIGx1461yvxDkWG9j+&#10;yQsCjZYg1S0/Wvsu1poSd3vUezclccJRTcWz0qCbz4sqoZTV2yCqm054/lXGaNqnnTr5akAnOM11&#10;aCQKGjbkd653F3sbponuBGZTGzZ5yAaglseQ0e3nnHcVXe5H2sbzk4rSsZFZh5imNT3bpQoMhz1K&#10;q71IDAgKfzrodOuvs9j5pyCwyF7/AErLu/LYohGGLAcfWneMp4dPtIo5HWIHo3pgV14SO7ZnWm7W&#10;GWvjBV1yO1Vl+bJI9/Suo+P1iutfCKOZYw7BPWvmrStUuL3xgZt37qCQ4PQOM9TX1Ncyf2x8G7mF&#10;o/mWLgDtxXdaxzVlzUWfntrMLQ3jqOgJp2hXhs7kMDjJwc11Ou6C/wBumL5+8TuI96o2ml2eSzEg&#10;dCxpSmrWMqd0kzsdJWHyRK6BxIOD3Fb2lOVdoYlG8joawNEtVjtlMcqyRngYPSt21tVg3NKxLY4P&#10;pXny1neJ1ra9jaRl+zH5EGRhsnkVRisVWcsG+bGVP/16yr2WeJQULKp5zVRdZbfiTPy9OapVJPYl&#10;qLepc1WxdRLcSykSAZweRXEXur6WJJYNSs2GfuTw8sPqveuj1DW4bqCWNWKMFxnrXGnS21K/Z1OY&#10;s8tj+ldcJ8q94yn7r0Kln5V1qKfYi8qZ5Owg12keqNcRQ6TB5wl7gdAAOtT6XaWtrok/2WyiknRc&#10;GQnp9BWV4Ds9W/tu61QKZGiBUE9BmtYuMgU+X3e56Jp1/cSWUUN27SrGgVM9BXX6LEYIFK5TPOMV&#10;5fY+KoLe/EOoW2FMmCVPA+orrLn4iaNYWu1l80qOPm6UKSTNVqr3PWLC822oLSDpyK5Tx7aaffW7&#10;lbry5AucHpXnh+I/29zHbK1uoGAwOaksI73XZws924iYndnmlJ62FOCnEyrjw9Nd2rvZxiQJwT6V&#10;wuoeEdZe5bZaybc5yBkA19DeGbXT9Nt/sJyxHVq0bySxs+FVHDfw9M1xzxEoPlRH1WTSaZ832/hn&#10;WNPtcyRuD1BxgGtDQZX81Yn3mQn5ga+hIYNN1CBo5rddrL1HFczeeGbGHUiLGNWUnpjkGud1nO6Y&#10;nCpSeupN4XkaG2S3fgEDvXbrOy2iuigqF6GuYtdJuFUDbs2nv6VuwTqkPksVyo6etcE42Z0025PU&#10;Ysa3AE0g+9yRWH4i1SDT08lXG08e9aV/e+RFJsGSOQBXlHijUmk1TbOTtB6Y6VcIuTNJOx1FzdQy&#10;MMMN5GRirGlXkm795IW5x9K4NPEVlFFtacZ6Zra8OalHqDlYVcZ6GuxwsjoTtojvjtZVZXzjpSpK&#10;cjk56cVnLK8KYkyRjGafaTNJL+7Yj2rmaJujdtGbAOSB2rQhk496yImm27t31qyszBMsRn2qOU0S&#10;LN5plpqCEumT1rk9X0OW0kJjjYqDxXXWdxxgDn0q5LiWIqyg8d6lXuZzpp6o8/guJYwqhiB3BrSt&#10;7oNnnqaZqmmqt0ziQhc8ClSzUKH3Dj0NdSirGUWyW6uLhgPJDkd9uatWt1LxG6sX9+9V4JnjAVsD&#10;HrxU9vqkKyFcoxHGc1MrILPualvuYYUkNVy3hOP3jbqyZNSVfmUDp2psOsFxuXOO+BmsncLJGw8M&#10;asdpI+tJNbeZD8y5B7+lVk1DcOVwantLp3O0lcelLUOXQ5XxB4WW8Q+W5DZ4rM0zw5f6a7d06n3r&#10;0aRYj82B9RVe4mjBCsKtTZiqVndM48tIvyvlePypbX9y2/eXJ9TXTXFhDcKWVRurK1LS2iiLpnAB&#10;7VV1cTk47oW1uVY8nH0q7Ayl+MGuKt7ya3nbzFdRnHzZrc03UmaQqXAz92q5DWMlNaHTrGHHfNPF&#10;vIFwGFUobuTHPNXba43DPQ1Eog4ozbtLhJSpTIPbPaoJbdhE23IPpW7L8w3N6VRlaMt0CHpUWujN&#10;XuYLy3EaGPaD71mXIUndsI/Cuh1GNgm7A9jWa8Ae33FuT2rB03c2i9Cis+yHG7bx0qJfEFpak7p1&#10;GBjmm3FrwV3Ada47xHoE8kjSROXIGCPauyhZ+6zGeJ5WtDT1vxQbomONjtHvWHa6pcw3BcScehOa&#10;o2mk34YbFwf9rnFW49CvZAzPLt74VefpXU4UoRsYzrNu52eheLIXiaG6CjHCletJ9ne5u2umGVJ4&#10;rk7TSJ1uFZ8/Kc111tqcdnGIZAdpPLCueUbfCdMWqiTkbun3MEEWShBHvWbdub2clFwN3XHJqVXh&#10;ul2wt7mr+mRxxOAyrzxkis1C2rG4tuzM6PT9yhV+Zs88dKv2emmOTMm7HHathdmC4VR64FV5blSc&#10;Lzx2pN3LjEsI8C/KwDD0NJLZ2Mw3KQje/esyW6YE56D1ptteI0gUH9aXJ1KSuai2SxEOrBv50DUo&#10;43KMSFHrVdpy0DlGLEDOBxXJzXDux8xXUhj97jIo3QO8XY76CaGRDImMe1QXmoKvygAcd65/RtUW&#10;GPbIflzxjtS315byzfLJj/Co9n3Jk2mX7vTxqCnnb6+9c/rnhOQwM0PztjgE8V0VtOzIu05GM5rQ&#10;WVinzLzihNxehEoJnFabqvmyP5Em9P7wPWtrUrxzbhFyd69a47QfCt9aTfbpnOzglQflx/jXdWtn&#10;9ugkeJdojAA711qhrds54Vbt2RzV232ueHTW3hBwxHU1Zlh+w2n2Xko/OT1Na1zopSN7iSLGDuDj&#10;qKSSwj1KSNXlMaqoKOPX+tdioaLsLm967I9OuFe12bj8o6Hg1EbgxOz5bb3HWnpp8gi8yNfmDlHA&#10;5JGeDVnXtAu9O0uG9eVDHKOUY4IrN0G3ojWnL7JoaBqKTQfJj6VsWs6mRfmIOcketedaNcSW16Ao&#10;JjPOR6111pNvuAB375rklFxdjWOzTOrMcc67XVSp9RXH+KPB4kLT2hT+9gcVuLO7wYDbWWtGzuFk&#10;gCuRuA7jrRTm4jl5njTWrW1yyzwkEHg9Ks63cGbS1aSISJB8wrtPFemxvmfCjPr61y7QrGkkbAsu&#10;3pXdTfNqTbkdzA8Lask1xJExKuw4ye47V0zN9qTbKquvt1/OsW48PtsOo2+VIwdqjr/hWpp0M32Q&#10;TlTjvjt61s1Z3Oe7uUrux8vOFYAng9qqrbyyfu15J71tSPFPblSwPv6Vnsk9sy3UJwQRuGev1FMq&#10;USBWkRViyTsGKA29tjNj0qRJzNO0kqhWPoKjSLz1ZgxDeppkrTYhvYt1s8fXIxkcV5b4n0G489pY&#10;0J5r1Eq8QaObJzWdqUSCIjI6VcJNaFLVcp45Jp1yP9auMH9Kk0dlXUI4bjHlZwc1sa4p/wBIj+0B&#10;WXO0evtXNwSeXcAyHIrVq6MZxSR9D/C/UVt9OayKqER/kJrpvEyW7pHfNZrK6nk9D/nFeS/CXUbh&#10;r1rVZwi7PuNyCPWvWrO+jnaWyu4lD4GBn5XB9PevGqJxmwwz0cSW0twzR3FomxGGVVRjBrQhmmFy&#10;Y5Mg9wRU2kpF5Qihdvk5GeoqXV7dJrVpG+WePBR+g+hrNO7sdEYuxJEySYA4f2q7burKwbBHf2rl&#10;4dQimAiz5csbcsrcEelaHneTD+7kDB+o61Tg4ihLUqzqn9ovIs25Vzxmp4ZlkcFGyRyKrOsUYDNh&#10;t38WOlVpP3LiaNuMjkU5e8jSx0dnPuchhxWlBIPw9Kw7KaOWLdnI9R1rStXwAK57FpE72/VozuOc&#10;4P60kU/kzAD7r/zqQMI1DMce5rOuriOOUk5+Yjp2p8txDfFOnQ6tYPth3ToCQcc4r5j8dXMkerSW&#10;82/KEgbq+rLW9tvkZmUSHKketedfGP4b2+t2z6xpMIF2h3Og6N61vh6ijL3hT1i+582Xk7NGHjk2&#10;sv61DY6hJDcpKzkFWySa9H134TawmhnVLKISEKWeEcsAOuBXlM8TRyFGDKwOCDXq03Ca0OPWUdj0&#10;nT9UmviPIn3qSDjNeieGvDtvczR3rSMDkfMDyT714F4a1R9NvlbOFJ2kdq9+8JakwsUkjxsIBx1r&#10;kxF46IwUeadpDfGGoXdjerp4l2pgFfemaXdRx7BeyEZ44Faetafaa4pnkm8uSP7rZ61zOlSQzTPZ&#10;lS0kLEdOOPesvsnbO622O8027t7aWN0uOG6MR1FWNTvppdqRsHjY5wBXMltzx72KgcEntW1pkk0R&#10;dt6SIR0ArCTe5alZWN7TWluLTYYkJHTPUVLtddqXGzYTt6fzpulTRs29SMEc/hT9TAkjBhwSG5Bq&#10;FJ3NYr3TnPirb3ltoAfS4yZZWCqF7e5rB8J+EfEH9oWjXS4inIDP/dbtXrWnW1tdWcKXi7lwODVD&#10;xXBfapeLb2M62FrbY2IBhj7k110qtOS5ZHLWhUlqnZFQ6ZJpz4wQYzgr2zWvpUzXNwgJ+T+IDtXF&#10;apquoaPcpbNd+ad4DySDeXrsPDSSTW4u2baWOHCn7vuKJQhP4RX5bIveJoIW2q38K5U+hrklZ4pz&#10;tx14Iqnquqai2rSRGbzLbzNu09QKnlEzuFVdpHXjrSqRtodCqR2Nmxn3MRIy7R3q3bnbOHViVx1x&#10;Wba20flh1UlW6885roM29tozBcF34Gew71jCCY3Uvoh+oRtcaNcxRHJeIhfrXgGsWt9azSLcRliC&#10;ckDtXvdjIfK8stlcfpXlHjLUjYa7cWzSRPAWy0bqOf8ACsHN390cvejucTDA0kZkGcAdfSt7wW6s&#10;fIdgwWQSBgPmX3FYmuawLe5WC1ibexOcrlMeh9veuj8KR6ZNF9vt0mivEUh0J+Ue3vVTqe5eRybS&#10;te52Kyx3mm3LQTsXjBKcda53w1r0c0wgukKyKxU7h1x71q2eo20trM9qm1lBEie9cFNJKJH8i1kE&#10;iuWX3H1pU5KaaOmclGKbPR9Xv7eKI+TIuXXIrzmy1C+1LWnil8zy/MIwDwSOlZ/izxQYbeFArx3I&#10;BjGR2rC0TxHdabL9quELoxxljjn1zXTSpOwqtRNKKPXIWW10uUTxbmjB3cdPTNeI+K/Ec2pahcxL&#10;IVh3kbfXFd1feNY47NdRdvNikTZLGeS49MdvrXi0959o1i4kiQrE8pMansK3w9N3bkhVJKELJi37&#10;SKN6khRUS3EmBg/MPatj7Gbu3ESrz16Us+kNZt80Z6AjNdanE5rs0/BltqOqXBjguGMo52Fuce1e&#10;o6ZbapYwouHd8jPfj3rzbwmtwl7FcwrjYRyP4a+g9F0+3urA6grEvIg3qvY+orhryXNYVK7luR6N&#10;dzb97KV+vRq2Fmdn8xFI9cdKwbaSSObEfKbuC461eiurmFnRpFaE9QOMe9cnJqd0WzoDMTGG3Edq&#10;s2FzEGEbHLe9UbBWmiB8wOvYj0qzFY7pflba/Wq0KbfQ1gVVlePhvUUvnMykFjnsapB5IvkZR9c0&#10;+1uYwxRkbNKTHcmtBO7Ms+GXsPUUXmlxSOJI/kk7E1ZhaJhuRhVjdvTcSMDvU3FY5LVVubRz5ybx&#10;6ryDWJdWtxcQM6nbxkZFejoInYLIisD2IzmmXGkWciFVUKPQdqEkRJNnktpGskzRvgtyMHjFZ93a&#10;Gzaa6YZI/j9a9RvfB9nMryW8pWU9iKxNQ021sbEQagsY5ByRn8K6YTUrI5ZRknqcNHqEk8UayREQ&#10;rkgjvW74SjUEyqxUv6niorqO3exktljG05KgDpUfhxmWE9G2nAxXRUpNpNFLpc3rvRoI7g3QVfOI&#10;4JHeltYJ7iLcyH0wR0NDaqXG5V8wr26VqQ3LfZPNiHUcj+lZTi0XZdGVNKtmWfyHBzjgn9aq+I4J&#10;bCcTRg+V3x2rWglikCXEiFGU7RntUurPbXCiKRlDEdCetEJNMFF2MLR9T8yFlmUkHuw4I9Ky/Fuk&#10;pcmO6t4l2n720dK6hLK1S23bdw9KbaxqWaOEEjHIrrgk0RZ2944TTj5TlU4deK6bTNUYQiOaXqe5&#10;qS70mG5aQwxbJf7xHA96wdZsBayRrHeRysT8yxsG2j3x0NYNKDKUnY7DVpm/sWVoGBZ0wvPTivId&#10;Z0pp7PzFlEb8s/y5xXf6hf27ad9ni3gomN2cY+tYulwWt9aTQx3CrMox8/H51DbjqauzSRx3hAf2&#10;Qjlbw7M5I9u5NaNrrNpcX7s7gwj7pI+9/wDWqt4ts4tPhk0+G5trid+ZRbybiFPbjpXmd7f3B1h4&#10;18yKOPCBX4OB61pyuRlzcqse+aV4gtoFHlwGWMfeGOKx/E2rWd5uIt/KcHgAda5fS9ZgOmQW8Uqp&#10;O3BJ/j9iK66HS1l00XUi4cL+8XqD/umiMGjTn7FTSPEP9nsk8TEOARtI6j0pkmo32tXW1ZTDvPDk&#10;cAVhgNLqp2x4jB6V0NoscN0vmIUVSGGO1Q5OOiDm51Y6bwT4e1O3LzXCKXAyr/3qyNesZvt00lxG&#10;tuWb7ifcYeo9DXVf29NYW8MlkVuEJwwbp+VZmvahHrZXzQlueeQvAPvXRCWhi4KOjZg6BpenxwXM&#10;9yyMkWXKOuT7YrofGPh+x8Q6Rai3RGEaB/mbl1HJx7iuf0W4AW4tLiKUTsxUYXI2etX9Bh1ATT2b&#10;zYgjXdG27LMPSt4djOUY2OT1PSoNL1tVgWJo9oKbiRzjmtqyeZQrRKoYc+v5Vq674dk1GQz29wi2&#10;SqA0hHCt3ye1RaVp8n2y3tEkCRRkAzt0b6VFWMr+6KLsjUsbbVrpvMtZF86ZPkDHO32IqPxd4au7&#10;fRE1P7KbW6hGJ1649CD6Gr9ndQ2uowxQbVt1Y75z1kPr7AUeM9SsGu4J7HVHkdcrIv3kf3I9K0ik&#10;ErtbnG2zJLa+TO+Cc5btiuW1PxTa6dqn2aOz8xUPE/mEBsdePSux1nTZLy0luLZlWWVCr7VwAPUD&#10;tXk2uaPc6bcLHMxkgDYBbkj2PrSlC6Dna0seh6WpvLhbxctGw3jnI+ldZYvGrmSCQosuFYY6e4qh&#10;4P8AsdvoMMQA+6OtbVvHasyoqMpJGCDgVi5aGzUtzmPiDBeW2mtPHF5h7MOh9jXI+EdYmS78yZAv&#10;lrkg/wAQr2+6gs73Smtb2ENxw3cVwNxbabaX/kCBSGGGyvUetRzqUXclxkpXuW/A8kWoxSzzM6oX&#10;IG4feGa6ZLGKxkWeGYbCcFM9PeotItoIIEihUeU3IHHFW7i2DlCrFRnafSuKTudMY2Wq1Lz20F2v&#10;2mFt2R096khVRFsdckdMdqqaZbNHJIEf5D29/Wrn3cNyOSKycuhpZbjrWRkmVQ2Mn06VrCVyfvdq&#10;wgzic4x7e1aEUjqRv5B6471O7K6HmPxtuBFLG24fMp4HpXjmn6jLZakJ7eR+SM7T1Oa9i+PNv/oU&#10;VwmCORz39q8EhuhFeoSDtL8+oNe7TfuI87abPsn4Uaw2veDJdBvP3jXEJ2BuzDpWRpt8bOWXT54w&#10;s0LFSpPJA4rkfhfq7abJpk8cp8t5AhU9Oa9C8baS08i+JdNjJVhtugBnB/vfjXPXibpte8ct4h0q&#10;21GUmGPll+ufrWHP4HkvDEJZlVEAxg4PHtWw+rmA+WsYJxk89BVe68TQrcxouJDgbgBjH1rk9pO1&#10;kN0YS1bNzQvDum2kahlLMAMPnpU15d2dndGBgxkbgAcmsaXxG0MCiBd2Rml03zL26S/uCPMyQD7V&#10;lZ21NeVKyRuQ6Lb3mLp8lhyFHFEsNysgjKbo174rSsLjbt+ZSPatGYrJyMA+lZXfUc6dtUcjcTj+&#10;3tPtwGG6dQwPp6Vl/F68li1CW1l2eTHy7N94j0FN1TUvL+IumQu4yJlBOPU0v7SVlNFE9wAEhCli&#10;3rkcCvVw0fdOSvJpJniGjX6x6hNMHfbvYBeobmvq34O6o2peEL7T5CXItt1fHWhSO92kcR+YHcVH&#10;evq79n5irSN5mVe0cOGGDkDoRXS1oCfutHjfjSzjbWrm0jGHDHCAcnHc1yOvWTxQ8Kp29a6z4l34&#10;j8Y30cGWlWQjOOPw9axbG3l1hiLklHXjPQMK8+q7SuZU7Sh5lPw5fkRizht1YkkgkVvCYrNm4cjJ&#10;6Z6e1Qx6V9gk3RL0PU9aq6srrGZgmcfeJHQVi7N3Rum1HU6WG306eEZlHlnsT0rCvtN095HW0m81&#10;ucYWsXQ5bq6vzZmULE3pXbaNp8NlFtmkJcE8gYpp8j3BuNTZHEDSn+1DzImRN2C2O1UNcsvsdwVj&#10;kYgHqOOPWu58SM1u2+M/u2HJHauPvw15KA0gb3Hf8O1dEKt1ZkciWw/wtcta7VXLK7/MDz1rqpJJ&#10;NKsZ7eyRYxKdxBGTmuMCSWrBIWIOcCttNXkYRR3jeY3AJNVVb5fdHp8yrpltHcXu6VQ+774YdTWT&#10;4u04W9yD5JVNw4HpXY21r5si3FoynB5Sreq6ZJcKGMJLjpx0OKiClF80mZTTSsjjdMihaONYrYqT&#10;3rqPD+tXGm3cdmLdWZmAGf8ACrPh+yuY79cWkXlDBbcOM100OhwvqxuVth6ggcGta1aCjcunOSac&#10;TQtItTnvvtTWuEb+6OOKZ4mtry4CtBG24dCB39K6rSJljh2qWQYxtPAp8d5C8/kog3Z5PavPdfW9&#10;jolFy0TMjwxb6gljsurco56E9vetq3gWzQkKshLZLsOatQlslQmB3OasRqpUqwyTXPKTk7mvLe1y&#10;NHSeFkYDPt2rIuIRHMXbgDr71oXSTQPuhUsp5Az2pmpW5ks2lYYG3mpcQfc4nxFdxw7huY5GcV5F&#10;4t1QSO23H4mu98WSBGkRZCeoxn9K8pvYo21PbNJlGbkntXXQgtzKbbMyHzLqdhyCefqa9B8EztYx&#10;hXba3aodI0TTigl8xGPqp6U3UZktrlYYVXJ9q2qTUvdCKlTd2d6upG6VY42zzz71p6ecRbuASex5&#10;rz611L7MEAOOOT3rXtdcMaLj5m25wO9capyubc8U7tnfJM20fOCDUuGfG3JPtXD2mtyA+bLkL1K9&#10;cVs6drSzSL5eQM5+taez90UZ80rHTwR3MeGbI59a27GTcBuHJHeszTrnzFwQSemfWr8KNncvTHSs&#10;JLU6djG8UxnfuRCBnIYVjW1wmP3jbR3NdJq00LL5bMGJ4waoxaNYzqfM3Nx6960jUSRxzjK7scbq&#10;WqSTXbQ2u9iP4gKu6WrQBWl3Fj7Vck02PTbpvJi+UnOeuKk8xZW+7nHvTWoqastdy3BOuMLHuz61&#10;OGXcGWEgn0HBpumRpNOqzSrFF3JrbudS0axgMALyPjjC5H51rGjdasqT0M1JFZTt+Q+9LDcGJuT1&#10;GfrVZ83DedF9zsMdKJidu5hyKzlDUafc27eRX+dXPPY1K/lswLcntWHZTZcAMR9TV64uNigjk9qS&#10;gN8trmireShbPyjpUIv1ZtuCfqKpLqAkjC4496kgMMg5VQw64olHuTq3oSXNna3SlmiUZHYVzN5p&#10;JtJvOjc7c8Ka6cna3y9Kz9UjaUhlJ46jrSjdEOmt0Yv9qXEZCHp9KvWmtmQAFSp7DpUS2ayZzjOc&#10;HNL9gaKTd5ahOxzVXTEpNbmxHqe4YbharXU/m8xsMj0NVXVvL2qMfSse5eazmJDcEdDUyXYL66kW&#10;vazc2TbCrkEc9xTtH1UT2nzH58cA+tYeu3nnI2PnYDgVX04zW9sZHTIPQ5qqdK61BVGrpnRy3CmU&#10;s/T2NMM1syk+Zktz15+tYcWqQzOVYFHzj2xWHr98LaZWQc5HAPUVPs7ysjm63Z2sEduScMCDzV2C&#10;FdxKtn1zXmkXiBklG7cAT19K7fSdWjmgUE4JHaoqUZpmnIuhqTpBnLKAepOK57XrizZhHbqWkGOR&#10;29a1izTx7s/lVKHS90pZlBHuKunLk0YuZtpWH+GGmaURoRnjIIruI7P91vkI3fzrnNGiitrsEbsd&#10;OldhFMHwe1OoztWsTKvZfJQJzms9HG49ADWxqsf2iPdEOcfjWTBEzOdyk96mK7kpu9iO5ieVD5TY&#10;NYf2e5jlLO3HWtieRo5SqqRVW5WZgTtwfStUS9HcSC8lVGVm7VmahdGFhvXK9/WluLa837kRhmpZ&#10;9HmngDuSOOazskxyq3VxtvNFcxgRH24rV03Q97LOZ1x6HpiuYMkWmzCEsTJxgZ5rodMuXdQxbvTm&#10;n0BJT1Okth9mCxhkI7cVZ+0N02An24FULadWwrEGrRkTsykZ55rJRuPUveIbyzj06WKNUVUXjtXJ&#10;+Hbw3Fo86s6sTjAPGKrpeRzSFbiQyyMuSW96k0WKeOB44cY3djyDXqO0YmEnzRSibkxmk0pwWIWT&#10;5SD1+tWND2Cy8ryziNeWNVbW+hiuhHqCMFC8Y5yavm6aS3ke1tViUkjcxzmnCakrESTuky9fNZrY&#10;kI22UR7iy9zXlXi27v7u9iWaSdrZvuNuO0e1bwuJFvJEaRpVJ4B7Ctq3isbmIfaeVHVScYpPExg+&#10;UvVe6tzmNCaO3vYFkPmI/BGa7C5jWB90B3DHHFYsvh2Ga6MulzEtF85XOcDvT7bVmuJijoVKfKex&#10;yKxlZ6rVFQVnqb+l3P7wGTjP3q1IyNxPSuSvroR35mDcbQDjsas22pzqSH6ZGD6isfZ6jnU5XqbW&#10;ryRzQPDnJX+dcnFHNHqEcc0I2k4z2xW5PKsbb+VUgfe/WqWp3caWkVxHtZmORnnitYabGdSq2tDR&#10;ljj+zsqpjI6CuVuNQurS4e1jjQQn25rXttQnM3lSkEN93jFPu7GG4ZpOdxHpWym0rMVKqmrHPC33&#10;RNOGII7Cqd3LMEU/wZxg9q6FrEQrnOQOorDvofNnJhfIHY1pGV0UtVcWww4O8Dd9KurEqqeAM/rV&#10;SyhdGHmfeq9hlYDmquZruU54FfJIyR0rhvGeozWNw0Cq3PRv4a7+9jZVZkB6dB1rx/4h6rM90UEJ&#10;RgerVtTVzZaRbNHw/oOla5aebPdhbps7w4xz9ax73wpZ2evPbXFz+6C7sqOgrn9L1m5tpwu/bzz6&#10;VvandNNtuJpsuU2k54IrNuUZWexyQSd+bc6H4fwWQe6SSd4XiB8i4QZB9R+Ndz4f1JHuUj1Btyfd&#10;EydM544rzv4VXDtPNYz2zLFKD+9ccCuw0PQdQtdQXzs/Zi3ytnhh6/8A1q5KiTk7ihJKLsehG5t4&#10;GM0V0quo6E81J4o1OC80IJb3IW4Ve3Oa53U9CmazN1bS75xkOD3HtWdp9kLYCR5HTcuQsh4GO1RC&#10;EV7yOuM+W2hlQa42GW3kEgUYlYjBBrX0vXI7m1MUkjqy8g5rl/ENjbT3MktmyozjBA4B96raJ4d8&#10;RSAtaYKfw5zW01Foxqy5HY9GW8bC+a5YHoSeKtWupQSE28nyjHDGvP7tvEOm2rRXNq5IHboD61hR&#10;eJ76Evb3i4c/dOOalUW9i41LK1z3KxKjK5HJzkGti1YqQj5yD1ryPwV4ivp5hbyruyw2tnt716rY&#10;zzNCpKgnHOa4qsJRZdKrGbsizdSbYpMOc4P4GsmGRZ4EWZiJweD29qfqV1slZip6cY55qta3ENzb&#10;zscI6c1nzM1lJJoclws7GJ/3bq3BHHNbukXjKhikbcR1zXMookw2csDwe4rRSXdKpI2uehWqbRPN&#10;dnRExT27wlRscFDjivmP4xeArvRNVuLtLdjbsxdXUZyDX0lYsxiXK/N3z61a1OxTU7L7LcwLLEwI&#10;wccGtsPWdORTXPGx8QaJZrNqEZfhUO5we4r0q31S00+0ZLGdN3G6M9jWJ8VvC8vg7xfNHDEyWznf&#10;GM5Ug84rKMn3ZEQ8jORzXpTSnaRxuHs5u507eI9R8ny3IRWP3geBWhpXnadCLyGcHzOenQn1riLz&#10;UJjbfZZFTaxB6dxXa6WLqTwy1wqpsRMMWPX6CuapGyNHJSajc7yPULS90aNrrardMrjg1raStvBC&#10;jLJuUgdTXiWgajctfK02fJz69vevVLa+hEKbX+XaO/Nc84uBVOSk7W2OptbmKK8iAx5Eh2nH8Oau&#10;3ssMJxDcRyH/AGTkV5zN4pjs9bghhfzonbDg9q7qyk0+ZsmJY2cZ6YFO6tqi3Llk0dFpN5uVPMUA&#10;KB064q9q9rHdW/mQ/eI696w4bN42DbvlccYPat60XZCq7iyZ+pFYSWuhpCXc5GexshHKt8TE5bhz&#10;zj0xWzczrp2gi90y7ilYBVZcjODweKvaxpNrqcOD19DxnFeV/EC2urP5YWkSNSB8vA/GtoSu1czn&#10;TSfNY6/TtIsZ5TdSMXeQ7+Dik1y7+yyBYYgxU/PkZ4rnvD2qPNawvuIcKAwzV/VL6Pz4bpJVD4Ks&#10;oOeKaqONQyUfc5ludh4djSeyM8MgYj5gv86yvEmoRRo53hFU7QPetLw9JZxaVNPbSIk3lkBc4964&#10;Dxddm/01kVGEnmBuvIxXZKlzQJpNpczOt8N6xFJbIZ5AFxjPfFeD/ET+0R47urpW+02bthSDyoFe&#10;k2Vi8eg5Z33ORt5waqN4Wk1CXaykZODxzXJTpSjfQXtL07HJeIJ7Ox06K9jKGXYNq++BV7wzrim7&#10;RYwoabtnqaZ43+H12JoTbzErEnCE/wA/esxPDN8FgkXdE0eT5inkHtRHCe77wnKzVkdmbCSSCVxm&#10;NvMPmBc9+9XLW0MmnFTCv2mJcI443j/GsbQ7/UBZywXjLJIOPN6EirNrqVwsgKXAZQejdQfSocI0&#10;3oaxipxucr4l8L3Wq3Yu5iFRTtAUdf8A61chf6LeDVmsrqQLaR/MSBxgdq9suLmK3LAwu1tKPMjK&#10;dUz1+ozXIeJbW3ltg8L45+ZiOueozXVRrKPuszlDm6nIHw/9qhtLy1hIsyw8xWxlhnrjtXaa58Pf&#10;Dd3YJqNsPst0Iz5kYfHmjHUf7Q/Wm6dGosAFb/R8DJ9qt+Pha3ugJNZSlZ1jxlH6jFTKc5StewU6&#10;S5rs8nhg2TyRQyqfLBLAH0PrUF5eSyJtLZC9PYV3fh/+y7jwQ32mCFLuM/O44bPvXm2s3ax3LeUn&#10;yHqDXRTV3qCva5q+CrpW1yJJZDHEHBK/3q980rxFZgpBHLsKJjAXGeOhr518M6XdarcI9rkNnqpw&#10;a9w0rTFh0kS8tchRnd0OP61jXS5tAoytJ6F/ypJHaSykcEtny85A+npWnpdtJJKy3DMrjOfQiqei&#10;XTxzRXKwKoP3x19jXSSXUUreakQ+7zjoK5qjs7I6INydwsIZ7HAt5FlQHkBsEfhWiLxvMQnCsQAe&#10;e9ZkEphnWaWLC9CV9PWrN/axzwq0cgG7+LPFY2uzZI2TcLJGQ64P86pG4EDElXbPQ4rmdSk1O3CR&#10;wyhxnBOcHFJf6pJPbx225wT17YquVlXR1Eet2tpG0kzBUJ/KrWh61a31sWt51eLcfx5rxjxJqUdv&#10;ei3nmbaTtwzcV3Hg6JY0/dqDFgFSKmVJx1MpVbPlPRwA8e9WA/Gkt7n5yjZGOM1RtpiU2qevarA2&#10;IQScMetK+g/QvPuVxzx6imapYw6haGKZQeODilimY4QgHPSmtK2e5wanqDae5wmueHZ7CKR5Ed4j&#10;9xoznP1rn7NobWNxDncOsWMH617MgW4hMMgDRkciuM8TeF4oJDdRSIsRzktwRXXRxLWkjGdJr4Tm&#10;9FQXUp8z5DXS2ghUiEMN2M7a5JyLYNDHMDg/e9ar6LcTtqLs90d6NwD1x2rabc9UxRSW56LDbxRq&#10;WzlXwG46fUVneKdEmvjE1uFLJ0YcVLZXu7eHUEHqK0ba4CkBjhe3tWSk4M05E9DlYIr60iNvc5x0&#10;XnNX9CS8t7eaS6QAg/JznIq5fXMcNw0c2Dz8p65pgniUpNlXiTLNED97/wCtXXRqK+phKLXUz9R1&#10;K48owTsI4HPIQYOPQmnWPh3SpCbhf3jtz8vH51h+KdTm1G7zHCkMcZwqp97Hue9bnhqa3ht9xkbe&#10;cHFZ15XZMXd2ON+JF1qOi2xFhZruZuWIzx6VxnhrxIbXUturYWKcFGKDBUH0r3XW7C11q0ZWCsxG&#10;FJ714j4l8IXFnqEoxtVW+UEY/Wopy0szd3TTOcvNWjs9cl2Wu6BZT8/99fWsvxOttqDvqFuNrHnG&#10;MZ+tbsmmuLWfeoZdhG6uMvHmh054CrFs9uorpW9xqzWpJ4P1Ew6ssd4imPGCe9ep23jbT9NhaOQm&#10;aIjaV64rw7Tlka7272Uk9TXfeHtLZ3VrmAlT0fdkZq3FLUyhO2iO08LXUV9cXF7LCVhDcNjqPYV2&#10;l7daDcfY/stn5z4xI6KflrhdHR7GKSHcApJKgDoK6KxubiK2H2fqRkkHt3rh9raTNYw0HazaRw3R&#10;m0++G04Bhf5Cp9akuNSt7bRiLuFJWU/IsT/vGPp/9c1wniXUZIdV86GTcr/fRjk5qp/bsmkXbzzR&#10;iQTJ8iyDO2umFRPVIzcdbHdv9lGj22tQ3RinlmMM1uTmRR6j27ZqPWfE0VrEv2WEs5Hlk5wFJ4z+&#10;teXX3ieaS5CQSMAW5FX7/Uyssa8P5mGGexrS9yVGMbo9Y0jxHPfQRaTHbiIsNrtn5SfU+taOZtL1&#10;OG3ubUNHt/eIBww9vQ157H4gj0u8s72SNY/lDMo7++K73TPEFrdT22yB7iZ1LM27jae+a2i0ROL7&#10;nQ2+hx3Vs8sZ32QYt5bn5unTNYOt2Wnp4OurmKF1vIp/LaMryQfutnuK3rvxRNDOlpBpsHlqMyOz&#10;kDb74/mKmiutH1O2kw6xME+aMHcDz270OxLgcdp0hso1S6QyW9xCH3DrG3pXn3j64t7j5rKXzyTh&#10;k6N9D716nrunwT26x2jOu3JLdjn2rlf+EcgjD/aIlabqGHY1lKskhqWljH+GlzdPCbG4xuXJjLHt&#10;XdW677naVxt5ODyDXE3GjXcMTz2cixXEYLBFPSotI+IKw3gsdXikim4VpguRkevtXO5trQ3pyjJW&#10;bPSp77faSpIgPOA3Qn/61cP4tvhDqVhCkY2KCjfU1Y8Watfw2kF3pyLcb03DbyGFeavq2pT3TnU/&#10;MC7s4A4XvxURi2Ocoxdup63pF8YYlCzfOOnpit21vPNfDMAT29/UV5vot4LhI08zdu4Rc85rtNLs&#10;L9bcNNGpbswODXPOJspnS27MpJV8g+lW1mV0KkCqOl6fMISpmwG6Z7U6GyuFvNryrweoPBrF2RXM&#10;XIbffcLJnCn9KrT6mljc/Z5Dkk8UuqTNZhQoYuewHWorPT49QuUvpnBbbwvp9al6oHKytHcw/iLY&#10;tqnhidthBA3rx6V80azbGO6CtlQTX2TqFnHNYSQn5l24xXzP8R9Bez1WY7SFycV6+DnzQt2OGsuS&#10;d2bXhG7l/wCEbhJJHkOrA5zj3FfQHwp8SW+o6Gbe5wyPmN1PII9TXzT4Evv9Fk0uTB3LhQR+tdv8&#10;KtWaw1prSRmEbsQ4J962rR0ub0Xf3WdF8SNJuPDviLMGZLWYboJMcMh7fWubkaNlVihGeQc16x4y&#10;itdX0tYdxdolEkXPP0rg20SaWUBUxt6g8V58nqaxhbRmLaXWxisnLKePcV1GmXSSRov3T0x7VDB4&#10;YSd0Y43d8N2q7b6Vb2U6iU8E8HNQ1cuN1ozaiaXIWPJ9TWiszx2zSOCwQc4rmV1a1t7p4ZJxuA4X&#10;P60k3iqxEM1q0qCRQcfNWSpu5TfY8/13UWvfiFbyrKVEcq4OfQ17B+0LYJf+Fba6aXKmENgdzivn&#10;O41DzfFRnj6edn5T71758Qdahn+HcRmleNvIC58vdjjrXsUo8qR59a8qbPlzSv8ARtZbdlcNwK+r&#10;f2d1dhd3L4Kx2jdR618t+H7ZtR8VLHy0aOWJPpX178P4U8O/Di+1Nkw10pWIY52gdaqTshJ+4eBe&#10;Nr+K48cagJIljIc7ORyPes/Tb27jnYrgoenHGKg1y1bUPE092yPDEztlc+9dLZabG0SNGGyqjcte&#10;dXlBaseHjoildXN1Om1WUH2FZuo2t89o370hD1QfxV0N3aGEq6glT3FXzpryWw8xQAy5561jTSau&#10;jonTvc5HwrZ+Td7riHYOMGum1abe0S27Y2j5vekjto48lsAL2qldXkMM4P3hmk4pyuiYUlGOpS1l&#10;TLbtHKGBPAxXL6bbtDelGBbnv1IzXT391HM4YMPlJxzVKNlmu1kaNVIB571rGbSsErOehU1CBTcp&#10;iEqpIySelQaxp/kKJCxLZ454NbUly7IVbG0DHIqxdwtqekhba2IlXh2ByPY+1dNN3VjKSV2Y/hK8&#10;nguNzyAKw79a7/TdVjmhKTRo46bvT615DL9q0+52zKd0bcrurSsPEF1NIlvbQ7weMqpyTRUV0OE4&#10;21PYdNtIVlL3E0IGeArZGPaut0a0tGQKJuOvWvCLW+1KG4RdsgXODuPSvQNC1G9Kqy8rjpXn1Yvo&#10;zam4N2R6PPo9rcYaOQqRwMVXTSfszEoRJ79xVPTNUkeMB8If51YeeTfnccH3qIxbWpfKk9C1Ekij&#10;DDip1+mKq291uQAnnPfvViNs4wwx/Ko5WjRBK4XBc4GeKWVopLZl45BqY2vnIRz9cVX+yyISrHI9&#10;qLCkeQ+NvD9w9zK8at3IxXCx+Db+8vhvOC33sjtX0VfWNvcN8zBWx3PBFVY9DVZVKhSR91l/lVwr&#10;OCsc7pt+hwfhv4f/AGe0/wBIZQ3QDPGP6Uat8PVjc3AYuByMeteiPYzIfmkAxyQetWJru3hgIkGe&#10;PSoc5X3KdFSR5Ba+C7q8m2iNkUH75HaulHhGz06x+Y73x1NdENfs2l8pCq81o2xs79R5kiFVPaqj&#10;Ka0I9jpvc4OPQoZAw8vjvj0rnNZ027guFjsTLjPY4/WvbZbOxhQYCHPbH61i3umRvMJUiDLnb/u1&#10;10Z30MpU5RsY3hqG9FtG0u7gc5rqLduxNUVH2Y+XjgdcelTRNkhs45rCrGzPQpz5kZniCyn3ebHy&#10;Dz9KrQXE6KEU7R+tdBctldh59xXMXjeXcuVYAL29qUVdGUlyvQmv0MiAyScnj6ViXEZSZcSDBPTP&#10;NTXeoNPuROAPTrWHMkzXAZtwX2PStEuVhodGWk2hUy3t6VDcNIrj5SCOuaj0uaTbiRhkcA1sxWEV&#10;zA07TKsqngE53CulRUtUZzTRVs7xkiArYs598XzqMHjgViGNo3ZSOAcZq7YpK/3ckZrmknc0Uk0X&#10;njhUsycHHeqxuI92CCTnjFacGnTXKnjB6c06LwvIW3M5z7Hg1Dmo9TNt32Ktnp0ksh5AVqilgmsb&#10;nu2eMkV0drpDWpXErZHY1JeR+YSph+Yd8VrCpGSIldaowWmLREEYOPyqmLhw+0H8xWnqGlzxwGVm&#10;JyT0Fc9cOysUOQRwaUkr6FKq2zZgnjb5WAwODU8YjYjoR6VzVtLIr/LyM9K6LS1ZsNKNvpzWcYal&#10;tpoq6hC6viBcn075rG1PTriSMySYjQdc11txGv3lPPrUMljHeLtndse1a+6czv0PM7ia3MRt7cKx&#10;5+YjnNUby21CSyZYw57EDvXqY8OaXGS3O7sNtW10qzK7dh/KsalV30Fyza1PnJjrNpcv+5kZM8fK&#10;c1n6zcX1wRuiZQOwXFfS83h3TZj+8j3VUvPBei3IVvKCsvTitI4hLdEezqJHz5pMUhVftduwHY44&#10;rp9MvbeEKqNwD+Vesp4O0hYTGyhvcrVdvA+lliY9mPTbRKvGRbU+iORsrn5Pbp+Na9mS4Hf0rbTw&#10;jagDynUH0Jq1F4dkjI2nIHcVl7rBKS3RQhs4gAzDJrWs4x5JHrVaeznhYl1JXPp2pYruOFDuJAx3&#10;qGrHXCcLD7Rl+0NG7Db2qw9tDk4GQfesqOeF5dyyfO3UHtTlmkLsikgdM+tNe9sUtUi3PaWzLuB+&#10;b39areSI3+bBHTgUjzSIvr/OootQhlIj3LnvT5WhcvYveXGyjasf4iqGrpcJas6KFUDt61McZ3B8&#10;0y/voxavG5HIxirjoQ4vlZ5FqXmS6wzEnhuhNdVpszLEgLY44FZeqiOC7Mojye2R0qS0uJZAPLXG&#10;K1n7yIotqNjqInIA+arUcm/jPJ9KwYbvEXlsRu+tWLO+SN8s2Pb3rLlOhPU8kg1u7TUFPmODu+9n&#10;Jr0LwprlzDHI8kgb0GM15VPYzLe+Y0TIqsevFdx4Dtrm63M+TBnlsfw16VWlZaHmTnyyPQrzUUvI&#10;UbzBxzx2NdRaXEM+iiPdtBTnHrXM2Vrp8CbVYOMdM54q495HYWf2lQoh7BxnP4VzqDT3OiMpSkmx&#10;bnToYLUXERO8Hq3P5VjvqCyRSKrEyFeh65qK+1/VL64S1jYJEx7ADPsBUkERRXlzGQV9sg1lVjHq&#10;XKavZHc/DOW1tfOmunTfJFjbjv3rm/F2ltayz6hbgmPcZCO2fSs/R5Jo7oLCxDA5bntXVwT3F1m3&#10;bbsYc7hnIpUanKuUdCNrpnAf8JBb3EZkCtjIBI962oNUiVwitwuDzxWFdWMWk+I7iy277eRSRgZw&#10;fTFO1ApbToY45CpA528Vv7NPWJhW5lNpnbzyrcW672XkdM1j3KsNghfIU4K+g71j6fritq3kR/Ou&#10;3PXpjrT9E1pbvXLq3dH8tF3EY6VEYu5lOaS943rq8sI2iBlX7QqjcvXHpV23ukli3Z2/U1x+q2cj&#10;3/nbHUsPlbsfqat2kywqFabcx/hzWs4tIVrvQ6lVFwDGvcVmtod0t021c9alt5lCxs8u3AztHFbm&#10;kXgulLK24KevtWLm4o2g+lzmJIXicJKpB7cVN5EjRgxgkV1l7aW9yys4UOnQmq0whhZRjIyAcULE&#10;q2xs4S6GEun3U0WVjy3YdK4rxr4ROoI8nkskye3+c17Fb3EONpGBT5raC4UkoGyME04Yxxew4xex&#10;8ba7ol5ZXLhoiuD3q/4XcwYa62vEP4XGa9/8deAhqWnyy6cEWQAkqw6/SvnPXre/0e/ltbiNkYMe&#10;1d0aka0boyqUuX3jt9P1xWBsIYood5OGUc49a9H07UAulpCzk7V6+9eCaTfONRhkZwAvXjivRtF1&#10;MXUohSQAbSSCa5K0LO5lBpSud9YXFyN38Xcf7X+FTRx2+okwZ2k8gHtWbpUu0xrISHIwMGr9pFt1&#10;iJ1wFJyfx7Vy81je+hWl8Ixxot3N8vzYJU/KPeuq8N2H2G3AUhoicmm2l4I/NtbuMMisQD61fEkC&#10;onk8RydwelF3Lcn2KbTNeWx027t1+0WqnI5YjtXkXxT+H832hL/SYN8YPKjrjPavUItQjjxDIwHo&#10;SeKsLJHMOcMO4rWlWcDRwTXKzzvwPodlDZxzSqVk7gjGDXaxyKiEL0Aqnq1hJZyPfWqhosfMgPUV&#10;nm5u/JWeKMcdUPX61NTXUijTVLTqad7C00DMin5htHGeaZaWMTWrKM524k96tWMzXFsWVQAnXnpV&#10;WF5Y2kLdD1/xrm3LlFNKRVsrBoZ3UNmI9CetTTKwQFS25T2qzEVNozoctnoTT7ePNpFI33WP4ii3&#10;UIha38iXCRlVKsuc+/et2O4+QbWGe9YF9ZhWS5TPy8MB6HvUumSCb92kuSDjOeTUMpTsYHxl0Ua1&#10;oE18sYa5t4jjAyWFfNVlqyweZb7Rbsp4jIyufp2r69vlVopIpDlWUqT+FfJ/xQ0ePTPEcwVgWZ+i&#10;jj2r08HLmjysusrxUkP0vV9PlvIo9Qt42UOPnAwR/wDWr1S0tbL7DJHZlRE4yF68e1fPUbL9sj3S&#10;FFB5NemaF4gu45ILWMK1tgAOp6fWtK1KXQ89O07s1tW0B49sMICeccBz0Fdl4M8EmXSGgurvzJhz&#10;8r84rm9Y1KVZUD8oijB9/WoPDniOfT9Q85ZWAB99prKVKcom7UbqRp6x4VPh3VY5vLWaInOT1BNe&#10;gaT5V5BA0KKsa4OD7Vhw+IrPxFeQQNPE0j9mOOa34oJNNuo45IzGkoBHIo9g2rim4qeh14+zzWKB&#10;9q9MdsVdtLZYVCqxIxxWJCfOAjAOCKs6PdywyS28wbCt8rN3HpXJUg4o6otM1mkjhPzdvauK+Jlr&#10;byaPJcQsCZGAIJ4rq7u4tVQySygDHPeuM1W5h1C+WBeIIz1J4NKlJ82xc/dV2cBteys2d1ZMY2k+&#10;tXLG386Fbp2JKg45ro9f0mCfTpkjmTzNu4RsQCfoKyfCOlXl5ZPHOGSNeA5OAMe/rXpxoXd2cM52&#10;shtrqU0irbRPtMbbmPqPSl1OZHeMKmDkZwOPxqzp/h9k1W6nYyG2Jyu3r09+1Ti+h0uZrO52W8N0&#10;Qry+XuK47fStPZSWlyYybTL9hIkliYJGUMByO9WLKSS1m3pN8ufmUelY4uNPlnLQTyyR52mQAZx9&#10;K6bSbaymkUxvuXGduDnFZuMk0gXYL5reTazsshcZHP51oXWoaDZ+HFtrfT7a4mkHzswGAP55rz7W&#10;ruCDXZ7eQD5WyiFuq9sVY8q3kCXlm0xt24eM/wDLJu4Nac1tC5aSTZzevSbLuWG3hKkc5X09KwJr&#10;acSCaQnb9efxrc8V2s7TrJAjrzxg9KzLwXlvZDbtlduqtXLOinK4c+tixoVxJcRPDJvJhy6HJ4Xu&#10;KvWDRXkUsMjx7HHKMeh/xqzodibrRUvI1MEuNj993rikv7a2+yixtkZrqU8sqgbfc0exhpcUW7XD&#10;Tba1j06W0jjyWyChNcz4qt9T0yx86009poo5Ml0bIUf7QHQV1lhYTWBj+3E+WpyG9D6VuWzWrXSz&#10;2MyFz8jK3Rh6Ed6cm10CLbWx5Bo76brl8huk/s25wVmUcRye4965TxjpNtaXksMNykyo2FYfxV7H&#10;4m8NQ38cs0EcUVwrbjFxkn1BrjdQ8G/2jF54KrfIDuC/df8A+vXRSqpq7FZx0Ob8Dyy6aoG08ndk&#10;dea9K0fxMs6PaLHtwOGbrWFZ2o0tIrS7sYmdF5diQQP/AK1Zc8N1c6pGNNVlJbg+vsa5pWnNlRbh&#10;G56N4fvGzLHNIhkRsoR1I963hcs0OUZd4PI9a850O11Cz1bbcAqccAjr7V11pdW7SOsu5JAOQRWM&#10;42ZtTkmdLa3ttLa/veo4Jzzz7U+e1eOEbJMxnkc1giOFp4Zo5jww57H2Nb98WmiWOOQI479iPSot&#10;Y15ilcRxtHy/zDPBJqAaRLIiyrL846e1TWcJS88ufcykcjtituIIjBVGFPTjrTvZieqPPtR8LpqG&#10;qg3yttUZ29CTn1r0Pw5bW1lp0dvGOVGCe+KkkhVgdygsBwe4qGyt5vNZ42Q+qhuamUnMxVPllzGu&#10;FEbl4W564z1FWg4lT/aHeqkUUoIOMnHSrLsFgKhcMOce9ZPQ6EWI5SQpDYZeualX/XF+meo7VmHe&#10;VJ74zVuylYIuelTITNSFzHx0p08KXMLRSDerDGDVZpCU3c0W853/AHqh3KR5zrekvpmqSJdb2tnB&#10;MbE9D6VwtrDdW/jKR42kNnkMM9/WvoPUrGy1S28uZckc5rmm8KWP25ZllQKp5YEH8xXp4O0k9Tjr&#10;qSehj21xFJIqq3JHIPWr9xObezUZL4Ixx0FdHFoXh2Ab3WCSbb9/oay9evNLs7ZoZZkj2KWGQCWH&#10;pXUsMn1HGUuxy2s6na3N6V+78uVIbp+HpU2hS27ShJpCyEcE1xOuavHPIF/s9o2JPluOQPpW3pFq&#10;rW6vcM3mHGdjEY+vrUPDvYlzu9Tr9W0mylhjmt41WXdlm/vCqenwWqXDQvkHv6Vbt9Vjht1jIJx0&#10;wKzrqaSS5a4hQ7DjKgcisKlPp1NVy7nSLa26gLbTHjoFbg1FrNjDd2JtpRHI2DtLDkfjUOlmG5tP&#10;Mm3W86H72ev4VbuEkng82IrnuexFRGLT1NVa2h418QfC+pWOjz3MCtIAeFUdB615jpNvd3SNA2Gl&#10;Q5YOvzEV9UW7pexva3UYZOjA/wBK4/xj4Hs4t2paenlyAckD73tW0avK+WRhKEt4vQ8gXw+IlSX7&#10;GRxkNjIqS4uJYLN57faoh4bcQOPQVe1nxfPo2nT6SBHKuchXj+aI+xrhpdSuNQQq+1Yxzt6V08t9&#10;RJpbM67T9aklMU1yoCD+70Nd/oEcd7aJcQtlCcBe9eUeHYHmKwySFYSc5z0Fe8fD/Q7Oz0ppVcSE&#10;ocNu6cenrXl11yvQ6KN5OzPNfGejGN5J4JNzhsgEdB3rlDZnWYQn2pI5V4USHAJ9K9W1ixFzcPHh&#10;2JJHHpXG+IPDqxQLgmL58qynvTo1HYTik3pocdd6E2myrDdL+9boynI/Oul0/wAOy3dm1xNKoaJQ&#10;6h24/D1qW7sbuaCNJlEkeNyyg8jHSpdRW6hu7WFiHjQK2R0au2nN294zqKF/d2Mi4sbm4v5NxdyE&#10;2opP3R6Vt+BV1WxtL26SSVZYsLEewBHP4VdtY2utXXyFEUeVydv512lrb2UVrdyRKpRjxxgUufm1&#10;RHK1I5aHxVqTujfJJMFKvHjCuDVvw/e3r6kXdo4J0y8WDhuB3rIv4ES5ikhHlMrEnHetfS1DXCT3&#10;cSsgGTInBGeM041OaI5X6na6Vr0GsRyRyWq2uoIu5gi4jmXuQP4T7VBbQreSzRuxAXpkY5qvbXVi&#10;sCTfuxPCPvr3rPfxA371bWMZYk72GAvqKzcla5ko3eppSWyq5iYLnpwa4zxb4PhS3k1RJmMqNkIq&#10;Z3fWtSDUjOzG9di4OIyvTr0q9e3Je1MLfPHwwqZXTVg9n1OZuNUbTYrSCK9y2wEjbgK+OQK2dAbT&#10;dbjdNSsovNzknGCR9axdW0SPVbdyrGKZOVYHAJ9Kq+G7u8gneG4ThOD7elU/h0LjNSnaR6Bp2haO&#10;pE1rBsaPhVIzj6V0FnNGRsYjcvGM1xmna5K0vlQABz1A9KfdXUsd75nmMM9cHpXLJvqdKilsjs55&#10;pohuUcfxDvSW0zeaSXViT0yMj8K5LVfFUlrAqKN0hHQ/zrm9L8RXH28vdSkxnnYT0+lL2PNG5Tkl&#10;oeyx/ZpJQ0u3OOM1k63MdItJblBtjL5X6+lYdvrVvJ5Ewf5G4C1qa9Kt5obMEM8bLgqBRGjZEyat&#10;dFXw/wCIL++mQ7ljiJyVcc4qh8UfDaX9ibiGMGVRnjvVbQLS+jjH2WJ2QNy5X5h7EV2CWV5caWBK&#10;WZh/DjmtcPzU5+RhO0467nz7oWiyRayJmLptbnHAFd54c0GS+1UzLsQA5Mw649K7Ffh9cSzG8lX7&#10;NAckjOWY+w7Vrabpun6c6LCylWIyCeT6E121q11YqhTsaukWljHaCBhkKMF35c49PSnan4f8Pyo3&#10;2i2Bd/mDhyDRdXBKLG9nG6MDkkcise8kkjjVRBtULkAPkD6VxNndyp6mhH4Z0K3y6ySQlSGwHOad&#10;NYaS0kV1KpdI+ASMlvwrEgmkD5uGl2kfLjoKtWsl0iSXaSIQD+7Qt973+lTzMfJEbe+CfDGpF75b&#10;eT7Q+fm3kc/SvMPiB4Huollm0maRyRgx45GPevYorjz4QFZLcqSSRxk1Va0c3JZWLSHorfdNVGpJ&#10;GU6S6Hy9o1jdWWuRR3ismH+bPrX0XrGnTX/gsR2s0cmyEFTjPGKf458BxalpLX9nbILiMFmVR09x&#10;XLapqOpaT4S8lJnRduNoOMivQhVOKcbpxZznw28K3F94ohs9iG4llwSBwFzzxX0b4xktLOyh0eDa&#10;EhjCKAOvFYPwO8MtY6FN4iulJlMXyEnpketU7+RrjUGmk3N8xGc84rLE1LRFCNrROUvdJgZWmaC3&#10;b5iSrx0/Sre1DbRGm0DBCjHHrUviKPUYpC1uxkjJ6e1cRq13qlvfJNbM0J53qRmvIs57m0VFM7LV&#10;LG2MMnlqjqRwKxb5Lnyo44CFIX5lIqTwxcXd87pdkKrDg44zW/8AZY0iAJ+ZejAVXtFDQ6ZQ00OF&#10;n0i8KCUzHJb7o7Via7YMsQijz5h6kHvXouqI4iJXv3rnNduLdbcFYCJlI9ww75rWnNMxlHQ8pktd&#10;RWcptff+YrodFtZM4kBzs6e/rWrpscF1qjSSLsUdgMZrZ0+awkumMcZJQbT/AI1rVqKxnSpu9zmZ&#10;LCT5p3Ryozj0qXQtTms7kxRYaKceXKjdOvB/Cug1O4hKENGcd8dK4vV75bbUUe3jRVB5XFLDzluT&#10;NKD3LfjLTHsbqO6urEzRsRvUcYHY123hTSNIayFzaWqxllB2kc/WsY+JrjxD4d+zXkMaSWuF4XmS&#10;PsfqK6Lwt9ottNKrGGQKACfSt8Q7pNGdOCU32LzaXYzAI1vGXJxuPekaxvrWcJBagx/3icVdt5kU&#10;EybMn35q415M1sZAg2dOOtcet7G/KiOzMirtdGVsZOOa0PtBZSGQtgZzniqMF5mM4+/7VYsbkmJl&#10;IGM5961ijRFi12y4kSTGOtXRIY2GW9658oDMf4cE8D+VaEQkIEW04x1z0pyhqVGWh0VvcuE3Lhhn&#10;6cVZMitEWPTFZVoWWPawwRUiXceWVm21hs7Mtld1RpjgZ9zUjsLeMuvCgc4qRWhU73UN6ECo9WeG&#10;SxIXpjt3FNwTMneKOeuNeWedo4iZFU4J9Kv20nn25V1HI4z1Nc950Ud60EcAbvzxmtDT7jfKo8p1&#10;HII60ezSVwp1LrUxtX0nyb5riFCfVantb2a2bCrjOMjFX/EMczBWt2K56giqNtCow0zlvUZ6Um7o&#10;SVrpGvp9419dIrbsZ6f0rq4LGFUUruUdSM1z2hRxoxKjbgcZHWuphcSRAEAfjWSk4u6NeVOOpi6v&#10;FBEzHaR9DWU9zDHjZJkfWtXxBprXTfLcGM46DvXPjQ5IZQzTMc9vWuiEoyfvHPdxdkinretSQK6w&#10;5Zj6VgpeXEhYSqwyfvY9a9G0/QLZIRLcWyA4pk2j6ewKRxbc961laC2IvNs85sY/KuPlBfmrl/bF&#10;k3bUGe9dM3hJRcmUTLt9j/Kql9pflxFASx7UKpGorA52jqjk7WQq+xct/Sug0yH73mbl/iGeM1nH&#10;SZEu1mhBVt3IPQ1sSzCNgoXa3oO1XTklKxXPzRHXE1uk6qGXpzitGzvYTEFRUGfWs86CZ1E6O3PP&#10;B4qxa28ceIySCKK8LsmnO2h0enTjA5BrUju9o9fQ1yxljgOVf5scVe0+6aY7WG3HQ1xSo6nQpKxu&#10;C6Dk+ueaRXyxY4OBVFBIJM7ciluroQFmKnaBVqCWxDkibU7jdbcKc4yK4e/hka5GyPAzzmuil1aA&#10;xnzG6dcVyuq6o8kzLArKDwGx3pcz5rGUrXubmjWMKI3msh71rW8cHZlwK86jutShkLGUlO49a17f&#10;ULgKckjP61fO0ymoNHX3BhjQlmX2qhJeDH7rBI681ztzqbGL5ic9sGqltqDZ+Zl9atO7Mk10Ougl&#10;ZvvsQauQH5u9ckuoKR8sjHNXrbUGRRyW9KipFN6Fwd9DqivyVWRsNycdqzE1P5PmYEn36U9ZmlIC&#10;nms3TZbVjRy5fnGPrUUikNlQAarkyIBkk+uKmScbBleQO4rNxa3JESVk+91q1HeHH3jVYMkgwR+N&#10;Qyjyz8p46DHah2A1VnWThlVx6GmXdjZ3Ue1owv0qhDI2fvHNWBMR1Y1DBxi0VZ/D8EalosMw5HFc&#10;vM13b3rZB8sHnI/Su5S4bj5s5oure3vI/m2iQdCBVRdgtKLujiL24VrU5JGa5Wa4kgl80MePeu61&#10;fQ7gwuw6DkYFcJe288c7RzR5A44FPmu7DdZORsaTrImYI6tnpk07xIw+z7omO8niqelRwhhlcdiK&#10;i8VzyRIHhViPTFdMGti6kvduzIvI55UxM2cdc9a19AtN1puXB9eKxEuJro7CMHFdHpFrdxwKw3Dj&#10;nHeraWwQsrsSfTgrFu3ciqV7C0ZEiLuUDnA610UFu1x+6kO31q3JoiLbHbJlCO9Q3Yh7aHjniCPS&#10;ZtR3Wtysy/XOT6gVsaLrSLbSaZaWJ8xUz5hODj2Fc5458E6hpt/b3drJtWVFl2emef8AIrsfBOk2&#10;96yXkqujRQkyehr2aljiqz95OKF8JX5UzLcMQclQD1+tdncQ2V3oy2YIHGVYV5rqFxAvipbeHdHC&#10;Nzk49K2RrMYgZYJgHJCqPSuWcGpXNEuSbublvZmPC+WZGUcMorMij1GO5eN1IUngHtzXTaJdqkK+&#10;cpZ2PetG+it5H+0x4YgjIUcAfSsqlNVEWmpIzdKsmMGGYCTOWbGK2bOUrshUHIPWqG8kssTce1Mt&#10;79V1C3gDKGMoUnOOO+axjSt7tjWLUVcpeJrC4a/hulj3EPyVroLCTTYYw91Gr7U24buSOlVdfluJ&#10;9RmtdNwwQ4DDkA1zfiIX2j2KtcTKXlBIKDnNehRpuK1MqjjKpzGadJtrXxVK1vdgRSHAjKjIB9xX&#10;SWUcOm3SxrbqrMMyyE/lXOWGhXlzYm/lmdbkEEDoSOuak1e6vVvlgZS7hA2egxWkmr3sc7SqScra&#10;G3q+px290sTxb4SQXx1x3ri9TmuLLxE1vbStPGxDREL1UjjFbD3U11dxRzQkGRflbtVmO3ms3jZo&#10;t0yNvhkx90Dsfak0pFuppyoj0drueVpLwvGcbVBFdFoZvrfcCAsRPp1HrXOJrEl+7Wl1EYLrfxJG&#10;PlYfSu5tluH06NVdQAOoHNYujpYlStK1yylyXGd2D0rK1XVfsuoxRMu8ZBbb1xWtZWsLRlQ5EvUg&#10;9KytT08Sagk3UpiuKVGzO5VG4PubitaXQWS1uFIIzjPNP8ySMgA9+tYV5BGgjuYWZHXg47irVvI0&#10;yk5Y4P5+9ZSSGm1udJDNujCk54rz/wCKvgOLxHbC8tQEuEzuAH3h2rsbBmZMVpAMIuADxzUQqSpy&#10;vE3TTVmfHNzpp0u/aC4U74SVf6+tJpt5cwXyywSjG44LDivfPiZ8P0162nvtPjVbvaen8VeCxabN&#10;ZXj2d0Ckyna0Z6g16cZxqxucVenyLTY9m8J3tvqiwRyEJJjPXqa6pmQ3QUqMDgGvGtLe/wBLdHjz&#10;ycjcMV6Jp95NNHBcwsrb1BZc5we4rz5QszKE7KzOpu8eUAWx6Gk06aJbIRGYMoOAc1Tl8rULZvMM&#10;iMnHBwKzYLHUIIfNt23xZ5XGSPelbQ6lqkzrXh+1RsOvGVwe9XNHUx2oSQN5gOMms+wL/wBmRFWO&#10;4cNj19602dvLikU545HSp52Cjd3NBkSS0MR6c5zWPPZsq7F5OOKtxXUcinDZOKgsrvfetDMo29VI&#10;5BFaa8pUklqZenzyQLLDIpCux2k96lcup+8Tmtcw27zjCpjPFJNYRs+F7VnZPYizM9Nj/Kgw4Xke&#10;oqeORo7YKw+QEVZSz2z+YoB7GphHsZkdAcn86zuxaobDKGAHXipY7SGRjKuI2UZIAwKr+WI5RsXg&#10;1YSRV3jd8w6r7Gnq0DIL5Haz3EBZOuM9favKvHXh3RdXtrma5byrk52sTjDD1r1ifd9hJUB9nzD6&#10;V4j8Rr+a+1CY26+SgwDj1+ldWCupaF6OOp5fqXg+6s7R75tsturYd0bO0e9ZVnrEtvILaFlMW7n5&#10;ea6lru/09WmSQTRNlZIyuUce9cdMFXUWuHWNQzFsL0/CvUs3ucrStdHoulQyatc27JKRDgKxY8g1&#10;3mi+G4jK9pdLHGCmY5fX615ZoWtiJg1uT7jHSu4svEUsyxbZGDnjnvXPVTsKmtbtlnxP4JvbaP7V&#10;pzZfOQyn+VdL4Y1HUL6whttUx58WF3njpVCy1K681VWZkBPRz1q8980kguDsLoQCQOD7msJV3t1N&#10;ZUru6PRLGGS3tlzcFhtABArh9X17UItaGn6crTXCH5o34Vh9fWuv0zUSYIojtIdAVIPWsfVNEZNS&#10;uL5JC08q7VUD7tZx1b5kbrSn7u5n2Ca9qlxtuJRZxZ+dFOSB6Vta7dWOmaQkUixhVHB71yd7qd9p&#10;kkf2yKXzAesZPzev1rA8UXR1SR3WSaJMcRvwa6IUVF3MlK7bkxPEGvxap5VxG0kcdplVI68+w61p&#10;aL4lnvmhWVlhCAZkjBww6ZKiub0zQbmGA3hd/JkOFcHG010dhfSWN2skqQmSEZfKgBgOxHautSur&#10;HNNSlqkdh4g1iXSNJjbdBPFLndLDxux/Ce4xXG6j4gg1O4haawkihOFLhyQT60ul2aeKtZuw8slv&#10;ZSuZUgByu/uM9q1buxaxiawNm6R/w7uh96bbS0H7TXliZ/kyLL5ltBKLXPJUZ4Ndld203/CHrDpM&#10;8S6l/wAtB5g3hT0OK56yZ4bG5IZ+IvlTbkZ964zWL37SqXG5mvIziXHbngjvXKqjk9UUrRXMbf8A&#10;ZOsWzmTXYxf2+PkkcYdPbPWojq11bWkd9oM0jRFjHNC+X5z37kVu+D/F17HZi31pRe22MbpiN49A&#10;AetdL4a1Lwnm6jt3SeZ25t3UIFJ9fWulO+5inJq6Oeuo9SvfDaX8VlESuPOU8PH9B0Irlb66tPtE&#10;VrNMIt2CzkZ2D1r0yT7a2suukSwl41y2nOAAy+o9a8711bTxJqE5j09tJ1CNyJIwpVWAPoelJ09D&#10;WEmlqzRtdehW2TTNPUGGMZaQjmmDUEhvAzx7nOMOo6VmWOlW81ncWo1JIbpVU5JAL+orI1db228q&#10;3W5Zgjc7T1/GuWdORbeh2HiS4tbzSQyakfOLElN2WU9jXOaXFqDRSPDMjAcq5ODxT4rQTac4eHa2&#10;zg45zXP3v9o6daq0e44baRngisXNySS3BvZvY1VvtQubvyftW2UdM9zV+fTNSs447iSRll4dAT96&#10;n+H/AA3Ctp9pvpAXnHmJlsFAfetjR76yjuDo14wuLeQ7VZ2yUbt+FdEIQZPM5a9CrGIdXMS3BSST&#10;OOcA49DWL4oJ0i7ey0+2/wBITBkZgP3QPTFaHiKx0PQlury+vmtbhG/dpu+Z2HZfb3qBPFml3a22&#10;oNZEy7RHJuIO8diTTkvZ9C029HuWdFvJrjSluLr97JGdrgctXR3NjbX1pCyXKK7AY3KM/wD6/euV&#10;vpoOXssQSyqSqZ3Kcdq5i11bW3mFuy/OGwHQ9q41CU3dM00gvePWLTSzZI0bIJeeGDdaktLt7hnh&#10;8koY+PmFVdDmuhpMZutxl75GAPar0l9GAqrCBJ3PQ1GpcLNaGe+r/Zr1Y5o2DE46cV1Gn3sbxYZW&#10;j3eorjp7iae7LNFuRvlZSM1v213tjTKZQYGc1Mkim9bG7Gqbt2Q2e+amtI7Vg3kkBg3zAGsqC+je&#10;bZ9zjj2q7ps1uAzNwSfmK4596TTC1zUVSW64wPxzTpHCt8y9eOKpQXO5mAYZzwT3FSCbEyxyY5NZ&#10;PcrYkut6x71xt7VLbzBo1PRscjpUixkfu2bcMdMdPaobtVhj3DkVk2DZowMGjPTI96hj+SUtxg9j&#10;VKKXMQ+Yip12N92TLU+g0aUL4xjrXCfEzUJ/D8H2qKP91ckoH6BGx3rt7Y7lJ5J71k+OtFj1vw1d&#10;Wr/3CR7H1q8PUtNA1daHhd/411PT7BplmkuLgfcIIwvvXJS+Mry6c3Or3HGeR1I+lUPF902l3JsY&#10;pJGkQ7X3Dhf8a5y1i/tCd4ppOH+6xOOa+h5tDibO4m8eQFVWLLBTwjLya7DSPF1tJDmVWXKDaB3r&#10;zDQfDcl5dC3dQR/eBrs7Pw3caeUR2LIR8hC5AI7Vk6qRPM29jt9M1tpLjYyqVboOoX8a6WzuJGmQ&#10;R8JwJQV/rXI6LpsqoisNjjkk11+jNGS0LYDovU8ZFYzqK9y1FnSm3hu7ZFhbaR3FN0zzLWRomXI6&#10;D0IqjpsjrMGibMZPIrpotuMhQTjjNc86tzaGpz93+71NjHgZ5wBxVxmS4s3hbDMwxjvS6tGsVyJN&#10;pCt+hpLRRIgOEJJ698VjJ31NY6M8G+J2g2kl7JE4/fZLZxjFefto6RlYVyQx+8TXu3xY0aQOt4s4&#10;jVvlw/T6ZriG0eH7PDJE4bIy3Gc130al4nNOHvaI5zTrGO0t9rOTt7DnNeq+FNYCaYttsAjCYznm&#10;uDlsbeAlmk6jhWP6irXhm9UXCR7ifmAPfgd65sRDmZ00Zcj1Op1TVWicyW0kagffDen0rF1mae6R&#10;cnCnB4qxr0FhcXrwCZWkK7mAPc+tVlfyrUx/eI6k9qj2XKJybdjXtnsYtNQzyIjFcLheP/rVi20Q&#10;vL+4ZEE0UWF+h9Kq3d0lxYvCpBkB/dgdzVjRI/sWlRwlz9oLlpeetaKL5WzOo7NJFuwMsF4IJIl2&#10;AEeYp5z6YqSe8uJYJLaPcio+ST3psV9F5mzoy5p1jMvlXE02CN2DnnI71CbjEiKk2ULi6toY/wDS&#10;2+UDGVGTUMksN9pxjiunjgiO5yBgn8f6Vz+txS3OoyGNhJEDmP2qRY5IbEgoQ45IPTFaKSgtCpXl&#10;c6jQdZUW8kKgS2zrgZXPPtVeaaS0gdtqsrDoex9q5KzvJNOUbdxVzuT0FdxpMv2yyiuLlV+ysMMQ&#10;vzKfX6VNm1YxRJp1ndmzjkEagfe+9zmtDa5VfM5TqCvamaml/pzeR5MrwEbkkQErgjgisi01iSKY&#10;rGXJLZGOoNO0kthpp6XNqK7SOQrgKF65Xk/hXnXjHWb2PVv9FkVMHO6MDn8K9UWa21lomEKfaYSG&#10;+TgOPSuB8aeF5ZLh7izjMe4k7cY+nFVSauE4OOpV0bxLZQX9ncPI7s3yTKnDKfUev0rb8UajNb3s&#10;gtyJFUZ3dAR615peeHtWtLqCdIiZEkV+hwMHvW7rzXuoaoY0DRQ7hjnJ96uVFOSLVayZp2Wr3Wr5&#10;tY7bJQ58zufb6VNpmkXd1riQTh0XPLGtLSbGPTrWOaKF3kAOWTrmp9N1lrjUmihh2zgZAPX8qTjK&#10;OiGrSs5M66w0m0kiMLShXjAwc4ya6TTXS3sxBu3bD1PeuC0iTUby4lDNHEA3IzgmuhtpJANjOCue&#10;a5KrexouU6RNQiiDPFIqv/ECPvCsqb4jRaddPaRIs0u7jOMn2BrmPF2pR6bp8k0jFW+6CK8gvdfh&#10;jvDMzA7m5YHJFdOFpXV2xSkl0Poi18cXepXEgjtMFf8AWIWBZR+fNblpNY3UEMpdFZ8MNzDKn3r5&#10;isPFM0LBoWAYtlnBJyK7vw34nur+SFcCRom+XsDnsw9K6J0dTWNSLPfI41uQI1bZkZz1zXIatFdw&#10;3skcd9JMI3OAqfw9a7Dwii3OmQbpV3KoZcEcEjkVS8U6fEsIWC7ijdyRI2PmI+lcriaczizh2vGm&#10;dtruzMRgDsP6U+G4WBjicjBxjPA9aYIJLOdikMhQ8biOp7c1h3c9zHO4bCnceoBzRyIpVDoWvjMB&#10;ZxXGxGOGJXdXW+HIv3INxKrxqBtJBNeZLqsFrbtcSHYiDJduB+NYMnxW1FZWt7CZIrdW4Zk+9/8A&#10;WojBg5LufSEdwLe32oAY34KnuKksvBOkavCzeWky/eAZeB7e9eb/AA58Tx68iS3l6kYz83PGa9d8&#10;P30Vnc/ZUnRwQGUoc8VtBNHPVgrG7Lp8eleCbi2iUKBHwB2rxyaXZuZRuHPHevX/AIgajBb+GWjW&#10;YCSbAUdyO9ePzRyKCwTnvxxWeLd7I5qcXzMijeOaJvMXGK4/xMIJrlkgwW7gdc12ENs00EgXIyK5&#10;AaXeWut+bksrE7u+fY15krrY2elkVNIlks7hVkUFM8/SugNxGw+ST5W6Vz/iMxxptkk8r3HFSWF7&#10;alI1NyrMVG0jvUyp3jzG8H0NyMnyzll56g1z+qx2wY+XgsORjtV7UJi0e6IfKFLY71iwxFp181if&#10;MIzjnFTT5kTN62Mu5tpp2dhhcjkgdK0fD3htxE0hlO5s4x0xXQLZWuGWJt6r6jGatRMtrDtGcfSt&#10;HU1sXGEVqzh9f028tBvDDy8evX8K5i+t4xGjSQbd/f1r0vW4P7SQKpwv94djXI6jbxtMtnMC0aHP&#10;y8YrpoNnPVgm7mVZRPbeVMsg8vGCpHUV2Gias8tssEShX3HH0rm3sopJBGj/ALpRjBPT6VuaNYJb&#10;+S8E3m7eQQK7nBSSM03HZHUW0ayONwzx1xmtoLGLcR4AVvasi2mht4tzHDN1IrS01Wug3k/NxnPa&#10;sJx96xpCxCbSHymaNSr919aqWN7mWS3WF1buSvFbtzC0cQZgoYdjyazbOGS5uuZAF5PHSteRNEpt&#10;MvqIjLFhQScB8fzq/Db+W5kaZGXOF296fp1pbtu86QKV7dKkvL62s4Gis7cyPjG5uin196qMFa8h&#10;TnYiZXEoYnC+me1Omso7iItHMysB0yMVmh7yTMk7Ek9T61oWUm2IbhjmuKfLzm0HdakEaTRqRIen&#10;QnvURBkLR7vwNTXkvmEKrAZpjwlXU7sk9RVxSuZ1G0jNWELc7pUUPnqRzUwaJVzGAvOScVoTQ5UZ&#10;iy2OuOajfSJmG/BAYZAPFOSZEJ20EhxM2xgGyO9RXFnhsxwqQfaiGOSFgrMQRxVyOQ5Hzg4rBp2O&#10;lNNEVqNoC7ce1a1szFCB9AD2qtHIuCeCfpTopF3ZyQc1g1crYxdaub2zlZ49xjxyCOlcrD4nmlv0&#10;EkbqoPIycn8K9JuZrc25EqrLk/d71lppFo0n2xYI1cdOM4rrp2ja6OVuopaEltdPdWkbzHbu52k8&#10;gVegNuIj5eOn97NZ3zSbgqj5eCMc1m3V4sbiNG+YnGB2rep7y0LTV9TaeTdIFD4Ge3epXijde2cc&#10;+tZOlrNNNtZTju3pW+/2WOPG8bsdD3NczovcppW2MpLGzZ+eDnPNU9Q0pWuN0IAbPB6jFNnvgLto&#10;1Q5B4pz6gwlHG0f3vWtYRadzBqLRfhuFtIAkyjA4zisfUJo5Zi1rGQzfqaW9vllcB22pjnPaks5l&#10;WMybkC/3q9CLTWplK7YjKkNv5lw6qwGcH1qppXiHN0YVjDqp+8w4q5f3KT2Eisqsynv1xXI28U0F&#10;+75GwnJ+lctVa3RpGpaVmeoQX9u0Q84FG7GsvU9Qt2k8rcMf3geprHhdry38tbjaV7561lX26Peh&#10;ky4zgZrnje4pS7nQyLZImWKksMkcdKyL+dGkKwhdo6E9q5/7dP8AaCtwGVO2KrX+pLGdsbdfeud8&#10;17sqPK9UdLZr5inzME5qzJallJjA2gduK5/S9UjWENMcZ6N6GrsOu/vDHbnc2MnI4roppS3KnG2g&#10;24SPG0nBFU5khtyJDIAp9+DVq/hkmRnACZ7g964zWd8MpJmzz0JrdRV7HN8L2OkOpRBPlA9mzxUq&#10;6jIwAzn0rh/t2If3bZP1qqNYuDOIo0fJ7r2rT2ae5tzpPU9LtriTltxI64JrQt9UkU/K45615tHe&#10;6lIPLDyLyM4/rXUaHaznDuXLdiT0NZSp8q3NE1PY7W1vJpAGYnH6VbWTPzZ61kWiyBQGznpU+XVy&#10;NxxXHN3KS7mkswVshvY1NDJ5jEEA1jlmIz09asQS7QCSTWTQeRfm3KeAcdsUgZmXuKYsvmKDntS+&#10;cwOMBqSJtZksUjL8pYkVbhk5DYzWc2W6cURySKfvcZp2KubizBgFZRjvWbqei2d0pZUw+PwNPikY&#10;mrCSMDz0qdjOUbnD3OjTWU/+ryM9vSm3lulwiiTHA6V3s6pKhXbnIrz/AF6GWC/LSFxF2Aq4vUSl&#10;a0WZSQW0M+1YgSDznvW/bXttHGqEVR0+1iuZ9xIOOBmrNzpirLlH7cZFU5p6HQ7pFma6jRhtwG65&#10;pZb8iH5vSs2W1mUgvnjoRQ5VsREnd6npSvch6o868deNmvby3jgt3h8rCkkZA9K1fDV9qVs0kMi4&#10;SWPk/wBKpa1penCaK4t45JDIBlWHQ1Vm1S6tX+xMrnJwDjkV7laU0rROGfvW7I6TXLC3v/DtuYUX&#10;7cjESYGCR1rL8JaNjUXSRMnG4E9M1ZhuJJPJt5ZWSXBKyDrW9ojxwqr3DqZAdsjHriohX54Wa1FJ&#10;8ySRJJJb2kbLvIm7KT/nirWiaoDZXDTxOSSqqB0b3+lVPEUFnc7ru1dm2rwu3Az6ViaDrUl8ZLSR&#10;BAEQlyehpxaNZqyR2sk1qtu908ioWI+UHn61ir5EN5NeRNgbcbyc4PrWRqFwr2kkFrvnuCwwQTjA&#10;qr4fmaS6ksrxlUN99WOcj0x61TjJ2aBySjqdV4V15bO6nkctdrIfnVR3HpV2R9P1iwaS6j8kpL+6&#10;VzzjrkjrXL+FZ4I9aWyhs+FZldi2c++K6e90tbzU2nb5URgcDovFUua+5nfdIdPqNvMkcKyCNwNh&#10;RlIzj39KzXjmu7pJLkgqDtXjGBW/c2dpHF/CwAyG9q5hbq7NxLbNtWEHj2q2upavy+RcuYbWxPlt&#10;IhRPmjOM7fpXRs1tqWhpNGgEwTDs2M5x6VzYhO0/aIg644O7INQ/bJZ4GsLYmOYAlWXrWPO7jjFX&#10;UhdA0l4tSl1G5j3+V91T0P8AnFaaapJJd/KrRoT91eKr6Rd3tnGLa8Tzt3ysAeWFal9p8Fi0F2rq&#10;Uk58vd8wz1zV813oRZNt9TXktftFqslu+yUdz3NQCC4R1WZSWx2qzLf6ethu84b1HCqORik0vxRp&#10;os9t8riROgUZ3ZqJaoqN1a5Ru7K4ZVkVTszyM1LpU6RXu1ogQVwQRxU13rn2qNltbdUUHoRlh9aW&#10;3ZJIlaVQJPyrlnTjY3u31NSF4oVO1MLnirkc4YDPTHpXL3t/5DImchjWra3iSRxqXXJHQVxzdjaN&#10;0XgoF1sX7h6YryL40+BZmvjrtjbsefnKDr9a9Zifa3mI9aO6G5tTHIoYHhlYUUqzpyuthyjzJpny&#10;Be6ldJmKRyHUcbuorpfAPiiOO1lt7y4AdD+79z/+qu0+KPw9s7iSWaxzBI/II5FeOpZS6XdtZ3+Y&#10;pC+FfHBH1r0HCFSF4nHVpuFme96Nq1vcaQ0sxXaM5I5yPetewa3jgjkgm3wtzwePpXnXgu2urYpH&#10;J+9tpV+9nI57122naQIUkRZm8plPAPQGvNlCztcKdZuysa4laOZRAyGIn94rjPFXra4jdWhkKRlR&#10;xzwR7Vz2nx3Wn6YEaMytGTg4zuGeP0qG21SGS8VZI8MwxgnAzThScmbc1tRqJfJ4jmiIc2ko2hwe&#10;Ac9a6C2024gl2LKsjZ3BunSk06e1MoLYJXsO1b+nSWsoU8ZYEDNVOXQnVu5z95MzytGzgnPAzgg1&#10;HDrRhxC4dpN2OVOQKXxToDu32m1uXiKNk7T94U3w8jMGg1BlnU/df+JfxqHHS45TlFrQ2JLl4IFk&#10;ZjtzzjtVy3YXBWQnntWJdXCxXMljuySvynOcirul3bbAjqNyAZIpbIto051COvTBFVNRhjkuItj7&#10;JwMfh703WdUS2sHk2hum31Jrn/7SW4kku2jkR2Wi+g2kjVW+aKO4ilXZIqlcE8GvLNfjtzLLK8Ic&#10;sxLAV3FhKt9vuZWDKwx161h6zbxecXTagY45rqw0kmC1ieX6vMqxmNLZTGRhiy9K52/0C1lh3gmK&#10;Xt/dIr1TU9IhkiwGRu/Heuf13RftFqFt1bKjk+ntXowncxlFtnm8du2myHzWZcnhq14J2iSOaK6J&#10;Ycge9YOsLcrK1vIXIQ8AjrUFpdSGQKWx/SnOLIVkzubPX76adVkIO335NdTaT6k9q88EDhFXP1He&#10;uE0a9jtpFe4UZ7nGeK9I0fX7V4VgiaN0cAcjIrzq65XdI1pyberG+FPEGoW9o9xdl8pOECsc8HoQ&#10;a9Ag8QE25ln+f5eC1czo9np+o6yNKQqHlTdtzwccjHvmt2XRJ7u3nt4MIIvkcEYP4VpQjzO5N3B2&#10;ZlR6r9pu2IxMQ3Ab+XtWRcWt1Nqry3Q2Kx79PwrT0Xw+8N2ytMQwJwScY96h8QP9gvYt2+4RSPuc&#10;5PrXdyaGMpc12Y2qJfafHctZyTizlxujK7lY+uOx9xW/oXg261fw62s6gSqAguRIRkDoDnvWr4c1&#10;TTZLm3mmBEakC4ilXBx7VqeJdbtNQshY+H7pIkiO+SEnhz0x+FQopai96clroZ/gu18OWuqx3VlM&#10;6xoNskbE8fh/hWn4/wDEJuNg0iONRuHmO6Alh6e1cStwLSNpUUNdK3zEjCmt+21aPVdMdfJhEw4A&#10;2AFT6+9RCavyjjHlb8zU0F9Hazubq+EMCNt83nj8MVKPA+kWeof8JAJhcaeq+YSAPmHp9a5y2s7i&#10;C2eFtsyyLtlQ8H6iul/taxufB76fczPamHatwEGcL/C+P500rEcqbSexx97p6a7q0l/LCIdjfuFH&#10;ACjpn8KydQ0JLjXJpILl7Z9uCCpGWHvXYPZuts0dreRXm0Bg0J5254rA1K4u7m+KQRiMRjJHdj68&#10;/wBKiLlJ6mrjGw2LV71raCJlWO7tJGQTI3z/AIn0p51G+huJJtQ/eK6ZO5RuH0asJ4RJqJjaTY7H&#10;OR6+tdbrOlNe+HVzJ+9C7SfaumOhC35TzVruPWpGuEBikWTIH49f0rVjt7xNqvKsw6hhRB4a+wnI&#10;uMAjII5xWLHq2oW+rGxe08+FjhZYzytc0p8zZqou3NI73R7pbywwNoZDtx3qO+gtnkVH2txzn1rF&#10;8PWeoW8L3UN15XnyFWV+STnpXXS29lBas1wod9uS390/1rl+rLn5kx83NpY5/U4ri5h8tLrYEB2g&#10;+lcysrafOzeeevyvJxj6V0N1p1xcTQ3FncmRGysiZwfwrhvFhkt5mtNUkVWDl0IBJWuijGzFo0Wd&#10;Y+y+JLofaZg9wuMyhic/hXT2Gg6fHBHZxyN5rR5Kn+deVReJP7LuHk0+NnmxtR3T5RnvinaD40vb&#10;HV49TmkeeZCflb7pz1FdctVqiLK9+ptaj4jvLHUbi1VFkETFUOSCMfypulWGrXkq3On3LJJKd2wn&#10;v+Nc3r+ujU9VkvvsyQGRyzBTwc113gzxJ9niSG3hExB5BXJrCrFQ1ihyk27XOz8LXutwQu2pXRla&#10;Mncr/oDXRx6kL4B8BGj5YgcfSuMudfaeVo20+UbiFc8/Lnvx2rufCyabDpEss9x54RfnCKG49a4K&#10;r6o3i7aJ3NHRpoL65+aMKxHI6EepFahszl4vMV4T90+9V9N1DR5IkaIxSDouOCPatWw/s+RjJjBP&#10;Bbdnj6VzuVuhcVczxbPHGkiqNythlzwR6ipYWgkuivkgdAxVsirVzLDBcYPzjpn1q2oEf763jUq2&#10;CQAOKbmacowKsCbo92OqnH3aNQunihWePymA6hzjirtjifJZQF6EZ71FrGmi8tmhgGHAIGexqHUT&#10;BJj9K1Jry2DRhfMP97pV0OskX77G4dQOh+lZVjYNYWsW2NkbH7w9cmr8fynEnKt0PpWfIxLVEkls&#10;kjDblQR2PFQJmGTarA+ua0FjAUDoaqGAGRmjXac5PPWhjeiNOwI8sY6nqKtyq0kTIMfMMYNZtvKF&#10;dOOe+elT+Y0N6snSNxjjsazi7MIux8xfGjRpoPFlwjwIizH5CRj9a5C08OzeYEDJu7YbOa+j/jro&#10;L6roIu7eASywtnI4IBrxLwr5Nn4hiGo4jjRtshfnaD617lKq5QVjjrRtMueFLuKyv47dk2yQ5BOe&#10;9dVd3Jib7VLMwVmwEY8Zrhdaube78Tz3WhqHCMfkVs7h2q9qmm65e6bBqN/MIfmxFATzn6f1rbk5&#10;twUuXRnc2WtecBJ5kZHPy4OCa19OvZXKsoj2PxnFZXgywFtpUQuo4pyR1AzjP9a2HsG0e588J/o0&#10;5yYz057iuWTWxtFyauzf0yJo5WbcpQjoprSsbhjIxMjZHqc1R0k2+zzkYAH1qOFXh1MyR3H7otyu&#10;OOazaVi7WOoYR3lqVcDb79jWfpNpPaXshZ0aAkYz1FOe6jt4H2DcOwB5rK0TXsSPhvMRmKnI5rKL&#10;ujRx2uN+LS28/h6SFY1dnBXH16V5d4T0a6a2axMpKL8yMfvL/s+4r1nxNZtf228soDD5Vz1rmI1m&#10;sYzGlriXPDkYAHpXXhLPQwxEveTPO5IYbnV7m1clTD8uexNa2jaOGZJ7V4GZGxLGGAf646n8K19f&#10;0q3l/wCJpbqInYYkA6Fvf61zSMsSeZkB3YIxPUAnse1dLhyyv0Ml7y94qz2tzD4mlvI4hNG5K7Se&#10;ox+lWb2C4SCWVFOWHTPf0rvdF8MLb26StI9z5seQso+ZG9Qe9c5rehzBZG5VlJAJ5P5Vc6akiISc&#10;WzzaHSby6nlumdohEflOTnPbFb1ilw2nteqzFoh+DD3rb0+OT+zyHhj3ISrSbfvfUdqtqmnJo9zD&#10;JdwpK8Z/dMMDp0rCpHaKLjq7nnLaz/ph5bdnI46V0dtK95o5kiJ2Z+Yejetc9bafpckjSvfCGVCR&#10;5cnc9sEe1aek30NrazxM37rccYHWonRHGpqalrpyx2/nb9x7gDrUcl3axXqeegaLGGUjqKxLbxFI&#10;bjyBG208Ljkj/GrUem6hq16myBwuQc44x3rB0m3qXKvGKsjTXR49ScRwQswJyoUdqu3Gny6bbK/n&#10;cvghcjjt0r1bT4dB8H+E1vrmW3m1FY9yIrBm6cAivF7u7fVpbq5eTBmk37Rxtz6Yq4w5Y6jWvTU7&#10;/wAEeJ/sumfYdWTzrLO0P1aP/wCtUmt6HZvFJeaaUmj5YMnOAema4rTdUGnoIdqyFhtwRkmuo0DV&#10;rmyulayt3V9hLo4yrr7j+taxlpykzhy6nKLJeWeopPE7oqsC6gc12k12Xt4pvvbsENjg1Y1MaLrN&#10;u0lnDHb6iv37djjJ9V9RVDTrC+fS57aaJo5UI2Ie49RXJiKUk+aJpSqr4Sjq1mbu3BttoeV9oYdB&#10;/wDWrhNc8/SfEEouY3ff91wPlyK9Et7e9tUEU0TrtbIGOKbq+kS6vFIojBcDhiOhqoVOVpSG6akr&#10;og8MeJP7R8NyWjafCZ7VsfaMDcy9gR/WuT1LxQbfUhItoqSxHG9UwSK6ODTZPD99DbuvmC+hO/Yu&#10;NrVtDw5pv2Z5Lq2WVmXnd2+ldUqsVFHO3K+hx+n3l5e3Xnw7jHckEnHT3r0W1h8nT4kmAY7fvd81&#10;yGm3S2v7mO1Cxq23G2uwsG8+Jism5P4cVw1VdnRT21ZzfjWy1rXIP7B0yGziimGJry4/5Zg/3QOp&#10;r508V6TNout3mlTzec9tIYy+Mbsd8V9N/brj+0HsxbMSrf6zoK8n+O1nC+q2c62hS6k+SSQN98Ad&#10;xW+Gk0+Uzm1uef6QMKqbvmPvXX6bdTWrq0LbXzzzXO2liAI3GeOvvXWeFre3vNaigl5BUsV7da9J&#10;6LUiGr0PcPAup3dvp8KzTh5imQUHyqD/ADrqLO6e6k3NiRx6jrXLaLPbLEEjWP5Vwdo5roPDVza3&#10;F8sK5z64rzpXuej0DWIp2LPtJjP8PpXM+J9LaOy+2RKwJHTHU16pfadGu3ev3hn2xVS88OrqNkqq&#10;xVUfnvwfaqjoc8tj5Z8TJfX58qeVvKByUU4H4+tcRr0Js5I4fO2eYu8bfSvqrXfhN5vnX0cwWGJS&#10;x7ljXg/xE8B3xlN/pqtPn/WxqOVx3xXVBI5JTfU5/wAG+ILvTbiKOxkJYuMhe/tX178F73WL27aT&#10;xFp9zZGC2EkUjDh1r5j+CHg+TUfGdot3al1EgzG4Ixz1r7yutNjTRrqdFG77KVH0AqajOhTfJdnk&#10;HivxBLqWuuWZhChwo7Y7VJZXMbKvOQePWsG7CtK/lt3ORVGPUDb3ATJx0ryKjk5NmlNpHYPGoGVf&#10;b9OlZ2oWisnmbsN1yKhE0jIPmwOualnaRrZiwwAOa5zSVNM4Xxvpt1dwA2pDt/FjuKw9I09rZSrh&#10;xKjfI2OCvp9RXSahqv2eSW3YlX/gPrVmB7SaAxbcO65LHscda6ISShZmEY2dzIeGaWMDLEjoAasW&#10;FpIynzonLAjbjtVm2jWOYbiQUI69K1Ly4WMqygEv6e1ZNpM1jFvU5y4vry085nUKh4X1qfQ9ZS/h&#10;MbhQ6fKSKr63crc2rLHHkluN1Y2n2V7C7T267U/iIP5UKmpasbTXodg1xGpCY2joT0FZ1/Y2M05I&#10;yHPUr3qpA11LuN1JjYoOM1YiLFkZOSO3rW7ajoYTgzJ1zS/scfnW5OO4pmi6iyyQ26IFZsgg9/er&#10;fiLUbiONoGt2YkdAecVyklzIs6eZEYnQAIRkfnXZRmrGDvFnpVqIbjMcgGR15rbsZZLUCO3jGccg&#10;V5nZ3dzkSQyl8YBwe/vXd6Dqkaxp9rUx7h/rM8Z/pQ5pmsVqXNRvpAN08gA9AKp6PeW8l6Cu5iT0&#10;7EVova2F0MJcI+TnIPANZcltHptyXXCgj1/lU053bSCd46nRtqMJidogowcHJ54pwuWuoPOiiGwf&#10;eI5xXE300kbK6S7GPB96SDxHJpcxWNZCj8SccE+orbkvozmT7nai6VY9rE7e+B0p1ndwvuTfnPtW&#10;HZeIFvpNs1ssKuuQQu386ntpFhZjEMqT0NcVSChKxacky+o2zGVoiecgg1dQiQBmwuejehqnpjNq&#10;EpQcADk1s3v2eOBY1jDcdM4/GtaF0/eLcro1LH7JDarK2JZCOM81SvtQmdzuwq+gFUJ76NY1jtm+&#10;ZeCvX86SO2uZYN1yrR55IYg1vVTfoNWKF1JJLIWjXvWZdyXkUnyRhgeSa0rxkgJPmFQPQ1XlvYWx&#10;5XzHHPtXDJvY1jHrcisryYnEgIz1Nasc0DRjJZWHqev0rJInmGVXAqpbmZp/KckqDzxg1VOC3G5W&#10;djoJPL4ZmxirnmxtAqxrxXP3N1JAAhRpYz/FxkVo6DdJcQF+V2tgiulRTRF9Wi7cWTCzaZmAYjIw&#10;a5yPSpZLwzNIWHUhh0+lb+p3W5PLU5GOgrnp9WNrIqMx2+p7GlKSi+UmKTdzYW4+xxbIyD+tZklx&#10;5zlZJMk9PanK3mo0mdx68Vj3MN1JMWHCjkDNYVG+Y3j5jb64+x3m9pDikfU2nHmEgjt2NY+oWuot&#10;Kbo/OgIyuefyqGPVJLg+T5Makdflwa2ptbXMLp3RpXOoJKVGxsZ5zyDW9aNDd2pjXIAHIIxisiK6&#10;tIbDHlEvjqQMZrKj1GRLpZFkCR5O5PWtXMnS9mdXbyKqyK+0gD8657UtTt4rsoSuM9DwQKju9W/e&#10;GOJkbcOPpWHfaVd3knmR5G71PWnJNoya1Ottby3a2LwFvUHFZVpJNNqHmTHKdvXNZEclzpS+VIwH&#10;GCGHT6VDFqEn2gTQsCQelT7K2ppaLaZo+KJZEXciEntgVgW6tO+6QEt2OK27jWmeEI9uGY8HIqq9&#10;4wgLSRJgg8Baw5G27oFBRldMovKI2GccnoDUsVzMr/ulPHU5qjbCOW4LRgySDqBziny6ibeTY6Dj&#10;1GMCp95uyNU09WzoZNQm+wc7xxggda5jWIftCsxmIFXBdzXXEKfLj7vrTF06a5kwzEL3BGMVttuY&#10;1LNmDo9i73UbPJtQ8GvSvDGm2oQYgUr0JI5NcktnJY3ABjLjPGOc12OiXvCxiEqx59qVSo2tBQkj&#10;bbR7HkxxKpx1xSQ28Vt1Xp3FaNlGrIDIwJPPHSqeuyRrEyqwz+Vc95W1NY2Wth0UqEnbUZnxKR1G&#10;Ky7K8AfaB+dTzTLgv09cCsmtTa3U11eGaPaAVPegowwqjd6Ad6xIr4q2P51ai1SFmCB/mzyKnl1H&#10;yo04maNSGBBP6UK/ONxP1qHzSY9wcn0BpscgOecGqkktiJblxGOOKkiZtwH696pqzA43ZqeNucc8&#10;daiwkkzTQ7Y/605LjI9agikVk21WuLmK3Qt2A6Uga1NV7yOGEuw6DPHU1yOuX/8AaUbhY/LCZCkj&#10;kmnLqhu5iuMRdPrRr6pDAHRAeB92s2jOcXa/QwNJuJ4bj524HbsavTatIs4GAw71BbbriMmONh+H&#10;U1TvYJFcjGOfxpx0ZuqlopG0dUWUqFQ+/FVtYO5VlQbcDkiodKhbGGYA8EitKSETxMmM8V0JXegq&#10;i0uYPiG6sbDT9O2xJM/liRiGGM1yX9qW9zeS3EluhbOQFHFc+GjmeJZpWdigVQxJ59q3LXTZn08X&#10;UcZZORkABRj3r25Wa0OK9koo1o5WubZrxAq7SRj6U63uI3sROZPLaTKru4rmr25uIkMVsdu/BP1q&#10;z4e0q/1W4jQsyoisxZjwD2rmjDlJlJRR2ulzn7JHC0ZZYxjcO/rSWNil7qtysChVMXp2zVbTLue1&#10;smsnt5VlDfKxXII707+1LnSE+2JGACwVs9GB4NbQWoldxsKjW+l66tqS3nHAx2BNZeh2cUN5dX0+&#10;fOknYrk8j/61XJJbe+8TWkkv3Q4Zmz1rS1OTS49fZ4hCGbrg5yfpWzaWlypO7aWxQ08Ppd3Nfxj5&#10;wSQD3z71Lba1NdXoW9UqrHcAnGa2RBbSXX+lOVWPoq/zpdTtNOnkEtqDu7MwHX8KS3FyOV7EcuuT&#10;Qr80P7kL2GT9KxrvUrgGVY4cMTuDEHkVb08sLoW8y55z17VBqurW/wDaRtooSwXuO1O/QtN2eoWm&#10;o3kVq67VbPG0jp9PStGa5S08i6gVRI8YyT+tVVhNxGm35fmzt7mrj6cfsgaaQCRGJC9cg9qSXUlX&#10;2NizVLeUXkzK25d2eoOaqX2pWu47yzBj3/wrn9RvLny4rOK4JCcDbW14Y0NJ4fNvpsuOV3nH/wBa&#10;k0kVzcvu9Sneawba4j8qMbD1UdDRb6hG2/zrPcW5XLYxWrqml2zYWNRwckjvTJdJV4yyNtIHAqJN&#10;lSTbRntebOSzxqx+6jnitGC9EcS7pZT8uQc8fnUF1oe5UMkmVx0BwTR9gZbco0gVOgYdqwmnJFpW&#10;ewzVL+3YBxMC6DIwODVez1Z7+6SGCcxy46Zqhc6Q7SSJvDDOQ2eKr21okOqRtbyqsg4bNclSKtZm&#10;spNr3Uel+G2ul3R3Uqu3G3HWtQXDRXxZWxGR3PSsfSWk8pHZRuB6+tW79WnDeWcHHeuSESoK6NS+&#10;t4dTtcsvOPlI6VwHi/wrp93YPBc2qhj0cjofWuv8NtcQRi3uXVs8rg9qvarax31nLG/4HFdNGrKm&#10;7DSUtGeHWx1rw9LDavALm1ztWRGzx9K6uHxAsjtp6H/SGTOMY2ipLvTZYLwRkh1Df5zT7S2tv7Tl&#10;kkhVZIwCj+ldFSlGXvI5XBxfum5p2oNtS1nYq+35fc96kg022uwXljVX65HUVwHj/VmhWK3gYrK7&#10;DawB4/Gr/g691STTR9qkzPGQCN3WsuSVNXHVly2izsoY4tOupJGi6/LknqPWty0VLyNGiUq2fyrl&#10;b3UhNaQpfDaS3ysPWt3QtSEbRYA2YHNYzVtQTS2JtZmb7NPEkg3gHjNcfbrqz2skCylJwf3cmO3p&#10;Xc6pDaOHnOMgbjg9azdKJkZ5F2NGenqKuLio3NakW0rHNaPY69MTJfxjzIc4dT94f0q94e1T7TcO&#10;JlMbqfLII4OO9dbZR4gkXPD889q5KHS3sNRdUjaSGZi6s38DZ5FS+WSZnaUY3udDJpS3DA3cpkix&#10;8qeh7Gs2+ktY3WBmVXHGOgNat9JMukK8Z/0iLGM/xD3rzrxn4gtboB1Ro5lzkDrnvRSpORcFze8y&#10;TUtYtNN1wRyiSyCncwU5Vh64p39q6Pqksu5IyxOd4PB+npXnmpXU2oXKz3MzO33QG9KXS7iddVXT&#10;7cKfMGTkcfWumphla99R+3UHfodkNsMzIuCv8JHpQ8JI3IhPvitPwtpDp+/vdrKOAuOtdKbSB2LQ&#10;WcYXuM/dqPrCjsZc/NdpHlep+F7fUJPP8gLMOQQOpz39a47xT4FvYZjcWtuw3dY1X+VfRESKp5hQ&#10;bfQdKknshdrmRVZe1Wsa77C5b7nyQjXFpIbW4hcEcYYHIrQ0S6kspGdkdl6YHr619Jal4I0a8/eT&#10;WSSSEYJPUe9c3efC7R4/30JlRgeQXyBVPE05GTconHfDJdSvdYbUZIZYYVO1W/jHuK9W8LXOrw31&#10;0t5Gk1tJ0lHUN2NLoml2ul6atvGFQnoCOtdRocNstpvdQHTgj1BrOFdxkQlNq7epx/inSNRkWT7G&#10;VjZuT82d1c/MywaaJL+1f7TBwxQZDjtXoGq3jx3JGxQhOAT2FUILJbu/dGhZ4mjLAkAhqqOMlz+R&#10;2OkmrnnE2pO9xDNHHyWAkG3HFb3iRfD8Og2t7o8hivET99Gp4Y9yDWb4jjghv2NvA1u0Dcp1DVmy&#10;3ENxefZni8pplPyn7rfTtXQq3Or2M5U1CV2VbK6u7+cefny9wGSO1dtHa22mNBLFkKw+cZycVyAv&#10;p7S0OnPHtkU5ikC8n2JNaVr4gjFjMl5DuuCnyuOij39KmLjHUwTu/eOytzY3Jhktbj5CSp3HBz9K&#10;528u7zSfFbn/AI+YJSUkUp8rp3B/Csrw3dbblpNxI5ZVz0PtW3eat+9iv7Xy3kjcFkcZyuPT1q5V&#10;Lqw17yaNqSGHw/Zre2cAZJ4yICATgHt+Fc+L43l6kjxGJsg8dq6/QNXtta8PSadMIYZA3nW4yPlb&#10;PIz/AErLvLMbpftARJkXIB4L/wCNZ+0b+EuHwmTb6fo2ram0cOXuEfDMVI2n+taSsZoLmzDskaDC&#10;kjpjjNctZ/bLV7nUbQyR3AkMnzDjj29K72ytbi60aLU4497yLuZRwM9zXVGXQiNuY4LUbS6ggdRJ&#10;uIXk5rlfDtwtnrO64QyRyZG1uAT616BeR21xDMb9zblc/OoyhH1rO8ReH/D+nwwX0msW8hmj3QqH&#10;5/IUnFM1ndqyMextrn+1JftMxNq7bo4w33D2P1rbu9PuJLmN1uJJLYrkyFsqvsaZ4EsnvWkt7gM9&#10;vK+dw4Ndx4m8Ny6R4eWLR5klgJ3TIeSK5JVYxlysmmnJnIwwxovlI25lbIbsara3oum6zGXuYQZg&#10;MZ296v6fCGBUOjyfe2g81YmspkIugWMbqMjHQ0J295G1jyDxd8PpILc3WmZm28upHIFed3tpLaTk&#10;SR4K9QRX07Nb7UDBiD6VzWt+ENN1eOXdEEuCco4HeuqFW61M/Z9j56ndpD8q49q6HwjLPZMXj6mm&#10;+KNHk0rUZbd42Ro22nP8xVGKdo/usR9KuUbozafU9W8FasqSP9uYl3GN3f6fSuns57iyZ5bCGKKJ&#10;+CAOCP8ACvL9I1yFLBDHGjXEYG4Ho3qc+tdHF4nMhiW3+VQvKt6968+cHzbG0LJHoemxW/kFvsqx&#10;uzbg6962rPVljIDbWI6+9cBb64s2nSLLNsAHA3YJ+lM0HUDKrySTF3UHvx7cVlKPVm0Ulax6tcva&#10;6lbK4XynUclT19K5zXdYvdCwFZngOG3r1Fc7pOs3v24R+efK3Y2gV017eadMY7W7kiEm3cgJzkel&#10;TGn3Nea6Zd0DxMuoSHHyNjPB4J966jTZ2uFaRX+7wy55z/hXncv2JLyNrRBGmRvx39a6LTrp4Z2a&#10;M7d/y7gfvY6cVnUpdUJNrRncQyLLCYSRuIqvKrBlVjn8KwLDWCJCZ1wc/wAPXFdHEyXcOInwSMq+&#10;Kxd4sd77CpKyDBYt7mo3lmif7wZTVeR3XMcincOtQTfaANyguoHAFact0DZswMWTLAZHNWLgeZCr&#10;IQWB59qyNJkM8gWTKntzWuY1fej4A6A1zSVmQlqLqdtHeaa9u6BxIvUdRXiXjHTbabSbmxWCNpIX&#10;KsSgDt6ZPfHrXtkaFYnUOdgU8+lcFeaZcXklzExR5S5MbkdR6Gu/BTd7Gda1kzyjwJo4s5mntk8y&#10;WJSzLt5AHasW41241HxDd3l9M6suRHGeAoHYDtXrmmaVdab/AKXNa+U43K6k9iMV5/4v8JxjUlu0&#10;k2B1JG37rfX3r1OljmSfLdDdE1+6ESvA+2PJ4bmtPxN48iXQhassskyn5cKcD15rC03Qb63ji8kb&#10;4y3LZ6+tdU+ixagi2U8IBwOCOMexrm5LNG6qy5dDC8MfEiS3mWG6UtE/BzzgV32ma5plyDNb3xCE&#10;bir9jXIT/DQ7ydnl5zg+g+tZ0Wj3OlSvbO26IjGR6d6qvRXLdE060tpI9Nn1B57RZY2xHnlgeo71&#10;ixakLjWo3hYRQ42tgcOR3NFpco+li3gQsI4wOOMmsfUl1Fo1k0+zCuv31I61wUJq7UjWc2kesWt1&#10;bzy2+ZGXA4UdDT/FF7axQs4ZUKfe45riPBf9s+Qq3mV2cgN3rr9W0+K6tUedcBhj8etd1NcsrEOS&#10;mro5y0SHUWlhuWKWswxuXqp9ax7zwpDazsrkvETuBDffFa1wjWMht0PHUc8irFtqBNnJAIkkU/3s&#10;ZB9q6tXuZNJGpoFwbXQlj2v+4YqrE5wPQ0u2HUI5Wl8ve3ykDgZ9aqSzJHo4gZfKeQ5K9iar28W1&#10;IHtduMgyITn61pfQm2xHrehR6Lol3OkiSSY3sM8H1xXnflrqRL2x3bz90jpXr+r28N7p8kchA4wC&#10;TwR6GuGGkxabHI0ULLbg5D4yB61lUV3cqOmnQ5CPRLXzJhdK6dkYJ0NVxpcFxbyWqMBPuxGB/FXb&#10;xafqeqadLe29uvljIwxxkDvWPpVutveiV4f36E71A5+orGdTUuEYyWhymhaPLFqUa3MMwCvz8vUZ&#10;9a9Zu7wWNj5Om20cKNDiSUDLZ+vauMvtUmjvJlS3OGbAYnlfpXYeAbyAWWo2Gr72E8PmW8mM7WHV&#10;TS51LYtU0jz4ySGe4tpZGYE5DHk80lppMtuHKONmcgHjArptOtRBqU159ge/sSSGaIhWX8DWPqlx&#10;9ucx6WsscYc7fMGD9KylLSxokviHwaGt/EJLWSR5kI3bE3Y+tem6Rpuk+HrOG98RYLyKNkXVm9sd&#10;qpfDO8tND0yV5LXzrlifkbgK2Op9a5u/uLzVNQvP7QVsNIXUg/MlbQSijnnJzlqbeqXXhu6d57G1&#10;a1O7cFcc49jVPTNc2h4riQukZ/ds5ydvpnvXK6lcT2t8iyTKFK/KexP9K04rSHVrORIk8q5UYYZ4&#10;I/vUVVzwdyovleiO8m1G2jtreZZ1kWXAXBz+dSMkEkjyxssfyjHo319687e6+wMljcgEoOW3YGfa&#10;tO18QIt1bwmYNE5wQvPNedZ3OjmR0rWcLTC4mhBK8DJ6VKbyxZDGM7sY5rK1jxFYqUhRmYMcEAci&#10;mx3+m7lUxuC3PT1qXOxzzTbtEmm0mJi3lt+7PUetXfD9rDaWzQhh5i559RTIfK3LHBKu0joT0qzB&#10;+5m3M3zY+U4qXNyRrThbcpPeQPdNtjV35XdjmuB+Knh9tQtDfxdYQTuY8tXoxhtRI8jQjdnqOtY/&#10;iuESaTN+8DR7emMEVVJtTTLlH3Twu3t1jswxHzbaveHdlvKZXfE0n8I7DsK3PCugN4g1p7BZlSNE&#10;Zmcn0qO48F69p/ieO1nliMDncsynHy59K9yV3GxzQdpHd+C5Le5doRMqyFRwxwc11Ph2OGHxEg3O&#10;7KQGI6DmsKw8E74hNHOxk4w68Gux8BabNYa9tvlD7wBuPc9q45QZ2RqJnpt7ZrPZRODuKr09asaV&#10;bx28bqRyeuanEka26AKBz0ziqd7qCrt6gbsUJaGbbuX57aO4tJIeAHBGK8U8Z+HL7Qrt7+ztzLAS&#10;dwAz83v7V63Be8lv4fanA2eoRNG211bsauMrGcoM4r4PaEZ75dQubCKAuc7QuOf6V7ZNCrWjw7cq&#10;yFcevFZHh6xitY/3a8Ng9Olbg65zVxsyKm1j5l1yH7Brd1bmNgPMPWue1SSFXOc5PSu6+Nml3On+&#10;JXvIWBil+YqTXBQsmtKbSaNUb+B8kc+5rmnTV7FUpNxJrDxJDHtgMTM644zxiugOpx3Fp82QSOn4&#10;VwuoaXdabMm+I43dc5NdXpccU2nh2BUgd+pNcM6SizqjVvocdfwTTa2skilU3Z5+v8q6GC1kW4LL&#10;GApHGK53xPfvY3oZY5JFB9Ov4VLofjVZ5wjwOm04LEECorppXijOnOGpu3FrdLvk8t3BI2lRWpFY&#10;s8EJlVQxHODWS3iVXDRyM2M5AFXF1Ka42smPKCdfX61yXlLob8yRS8RaK0dupiI+Ukgj0qjZF7ew&#10;HqeD7Ve1zWNyrErKcDGR/Ws4Xkc48qNMMRyfet03ZXMZVbN2IFgkeYyq+Qeo7Ctyx0+AWsbpJhhw&#10;ef0rOtojjy1OSw/Wq1/9ptG8qF2DNzgHvVwd2N25bmldw28k370DcpOC1Rvokd8dxVABwSaqafkh&#10;pbycllHIIxis7W/E62h8u1uGBA6jpW0bt2iZSSSuyTVobfQXaMMrem04yKp2usJdMIRwmPmHQ1xG&#10;patJPfmWSZ5ic5Ga09EdWQXUzFQD93P3hWzw8rExm3odfHf/AGGUS/8ALMdAe1UtS8TNeEgvsKe/&#10;8qfJPZTxqzEeUR93PNclq8lmX2xbQVc5x1NJRdtNyZXT8jqrDUPtcoLuJTgdW6Vq219p9velrtGk&#10;jXlV68+9cVp00MG1Y2B3Y69RXV2rW7Wm2ONXkb+I1vQU2/eCUVbzHar4na/uB5caQQxfdKLtJ+pr&#10;orAXU1pDcw3KtGy5OeuK4KSKPzGE3UscgGtyxuvJgW3ikOZyABnoa6ORSeqM4uy1Org1u0s0WOFm&#10;MmfmOeDVg38eoOFvr5reJvu+WO/ua8zvYri2upNwYEN8wzWrZagptxHNljjgZ6VM9HsJLmR6Is1n&#10;Zy77cE7fuuv+FatveXU0f7xkwV4wOCK4rRb2OSKNhnAOCp611FlcqyjHAxXHXqyT3NqcEijqkDSS&#10;YJJTP5VDawxwgs+OOhrUv9gx61X2xSJsCrmufn5jWMbMZb3ySS+WuQc4+tXbiHzIht2BvoOaowwL&#10;F85XB9xU7X9svDt0FDvYpq61Km5WBVotvBBFUoZ5rK82xyfum5wag1rUJhcb7aN36DPY0olL2yzz&#10;Lh1ycAVthZu5jI021CGFTIxLMSAMDrWb4hhe7UXDYjz1wOtUriYl/MOVjByM9qnkvo5rbYX4Ip4j&#10;47lU0pRNDTrvFshUqMjHB60M8iuWAwO3NUNFSNwyfwhuD2Fak32e3U7/AJ1PQE85rT2fMuYtzsY+&#10;t300Vq+4LjnOBXDyX6mffG5WUnBGO1dbq91buGjuEKJ7nqK43U2tWuGXToGx0I6is1D3tDnk3e9z&#10;dh1m3Nssfl4cdTTJRHNmaL5uORjOK59TIqqcAsv8Pf6V0Oi3KZ3qPLcj7r9vaur2YaSZUttPle6S&#10;Zo2IVuSOwrq0kt4YweOFwOap3Gou06fuUVcYZgMGm3i2ckTMkwOFzgDrWkdib2TOc8TyefJiME88&#10;kd6h0qEW8ZaReG+7k1LeTRLIOOSeKdEJbjhBwo5qajsOmupHfajbn52TbjqQOtUhfJqVwlpBNGFz&#10;1x0rrrXwL/aFkGkm2kgnGaqab8Mfst6rrOygc431m6sSkpc1mtDqfCnhjTbWBZmPnSlRuxxUereH&#10;bOe8ZvLXbkfWta2068sIkVZtygdDWXe31xDIW2yZJPOOlcrd3dM3qcmisNTQLGKMqq49aqappkNv&#10;EHiBJPLYNaVreStEZLmPHpj+dZV9qlp9oKGaNRju2KzUJydhOEGVI7feozgZ6Zq/Dp91EvnAIUxw&#10;w9KVPLvEBhkjxjoCKIpp4XEEcgZM/MvvWnsprcylTRatPOlwqlk57UmoabespwXfr1q3pt+kJBdQ&#10;DnGO+a6K0l85DIGVV9zUSbWxUaTtuecWavE5SQMGHU7cZqwJVIJOcdq6u8/sqeVl+QOxxkdzTZfD&#10;sJj3Iw5HTtUOaLi5WOKkk86cRxqMetWFgMQVlHNWLnT0guiqr+lTY+XnnFPmXQFqhtvcyg7GAx69&#10;6tq7Mcrgj1FZNzNICTGf/r1PaXzCMrKFyfT+dO2gJXNm3niLYY4I60sl7Cswj34rAl1COKQ8jPo3&#10;SoI7+Ge42sRn+RpcjGt7HWvq1na/K0oPFYuoXf8AaTtHb/KzcZDda5PX55/tf+jyMVbGcGum8HiN&#10;7fzJFAbp15FT7N2uJL2lxLTSb2FwyscZ+ldDFZNcQBJm3HvmnG5jjGNy4qqdSeOfKnIzzin7OTWi&#10;FZbGtp+nwWo+VF+nasrxBp379ZUU+X3AFalveCZV2nnvmrhaN1CyYI6VjZ3KlTuchtWOMt8q4HY0&#10;6yuFbcynA7V0eo6ZbTwlYyFBH51z97otxZwBocsoHUd/at6bsyZNpanzvZagkl4FjAiG8EDk8Z56&#10;12On2t3/AG5HCb1ooNgkVc4B46EdK5Y6HeadpMGqx4mjmO4din+NdfLE/irQbaayiyYV2ybD8+ff&#10;Fe3F3PObblrsy1Z6Rb39hJfz3myRZSFQY5X6VveF5beykBi+c7hkn0+lef8Ah+G7sdSEd8soixhQ&#10;W4Fd3Z/ZLJopmZQzthWP9K5aifNqU4p9NTU8Q3P2oT3ViNhhwOP6VgXen3txo5tSxlErFlPXk10F&#10;tpxS2kaZHMTksQp6muK1vxVLZXB0uNfKxn51fJGfSuilO62NVeS5uhu6ToV41kZn5kh+Q885xxVL&#10;+yGbU4WeQK27rnoa2fD2pWdxodw0F6Bd+WGlBGMEcfjVZ9txZC8WUl0++F6g+tXpa5lGKlE1NTXy&#10;ZmYSDCp0JqHTWlu4jDDJhiNw5x9aXw79lcTtetwVIy3PH+NUobiOyuNlqQYY3JBYYyDQtVoV9m6J&#10;mJ0zdcOC+M/OTn61z/8AaVxf6o5tbZcsc5YZH5V2GoTwzW0bR2gMMoJ696520uI7edjIixqpOGC9&#10;qUbxTbHJvl90l0y61AX32KRQHcHazdM1tWU1xPG1vcTrDcx/wYzuqiv2W4nW5jPmFec+9Sao8t7I&#10;klqwhuMBSRxkY/WiNm9BWd73NDwfZySzatd36gQrhUfbjFXLizaSzijt5mILcc9Pwq74bstRk0m4&#10;W4ud0AA3RlfvY6mp/DFrZ/vJTKQF+7nnHvQtdSY7N9yS92RQQiKPZMIwHI53EDrWTFeZjkWRgJc/&#10;f3Uy81Gf+0mM8LeRv2k44+tc/rSQvrTPaOYkcA1TSNkklbsdPZ3CXB8syb29c1bnhikg8t2GPY1y&#10;EUk8GNozxg1reHbhri4CSvgngA+tZsnmstSxeLFb25SNip7g9/eubSw33jXCMdwOcZ6Vua2JLi6+&#10;zQ439yOh+lYd1ZalptxmRXbP8q4650acvKjstIuJLa1TzSfLOM57VuwsrFFVg8bqcn+771w39uxC&#10;1gjuF2kfeyKZb+Ibhb0C3uAIegUdCK41c1XuRubUd/cQakkN2+51YkbRjjtXXadqMb7YptqK3A5r&#10;EOn2eqGC73lZwMA98e9asWnwpCEEx65yR3pzlEx525XQzWtHf5p4lJBOTWMIowf30fOMHtXWW948&#10;UQRm3ketSXWmafqsWWTY/qvanTrtaSCUrs8v8V6AuqQ4TK+X8yFexrE0TVP7PuPJvY3jkU4JI616&#10;nd6DJZrvhleRBnII5rnL/TftMyv9mV1+6Tjoe1dkZRqqxM481mzktU8U28uq29vCUMa/eJ9KrX3j&#10;+0sYrqz8wiVWDRkdx6Vp33hWx+2M8kASTk/jWFr/AINsZIHmjz5wUnIXr7VSoRegNSbO4sPGlheW&#10;UA84s00fK55B/wAK3NAcxRKqsDG5+9n1r52024m02882b90Y/wCHPP0r1bwN4phur6KyjkEkcg3s&#10;h6qfauXEUHBabE87Wkuh63EFjG1mHTpXO+ILm60+X7R5Ze36gir80iTYZZRk4AHerNzEWtPImRXS&#10;QYKtzXPBpM23jY5rxB4oWKG38mNj56ZIA/nXnWu2v2hzOFKknP513/im3LpEkdsq+UNoZR0FcjqQ&#10;lEZVcHaM4Ir0qCVroUk7WMe00xJoZQPv7cjPrWz4a8Nqtwtw5HnDknH3aw5bySF0cfiAeDXSeHtc&#10;DzhWUB9vIrOvKWyOeUU9GdVY7YopI2bJU96ktbgxyna2QeMVz91rEWxzEN7DvXPxeJ5ftoQQthu4&#10;PT0rkcNDSyij0tXXepY/UetTJuO7YSqHse1cxp+qyzlWZcZFadnquSwMLCRe3Y1DiUmjoLKTcwVm&#10;JGeM1PeqjIqYyT6VjQ38WVHltk9eelSaneTRRq1tgntupW1GkjK1CS6s9Y8q4Aktj9xl/h+tbuj3&#10;kSsylTzjg+lZGnah9suvKvLbbuP39vT61s29raxtgkA9jmqbbOeUZSl7oeIYYprfO3OePaqkUk0N&#10;uuzG0nGB6YreS1hvbYpvyF6Y61zOtyXmkRsWUSwE7VIHK/X/ABrXDwTfvGyukmzP1BNJmhl+0bft&#10;PdCOWrlPs6NdG32ACNhsyvOfUVJrN251a2u7lRFu4MhbCr9amHibT2lFubVY7j7qyKhkz75r06MV&#10;azMqsrmZq3hvVZb/AM9CJo3AwR/Cfena7pV1puiQvcQkyMMOQuAR711Giaj5eqCK3tZpvMb94+CA&#10;h/HqPatbx74s0eG3/srUNKO4rtMoGVz61XsIuVzKCvN6nlHh8IkLi537c/umzgr65qxpqrJLOQ5Z&#10;M4VuhFP0+S3a9iikMbW/mDLr93BNSa7ay6VOzWrK0THMZ7YNZVqPMvdLj7ugxIfs86+XI20v6niu&#10;jS6efW4ft11KykbFc9MYqjpNvY3qQ3Mt5FFngjeCVPrW/rmnw2yWkm6N1gPUD76kcEGs6dCS1Fe9&#10;7FTUI4Z7lrezwzj8mrY8T6lbaXoem6daxTi9SPdcxfwlf4TWZNPb27RyRptc4OFFSa7NJqt1BfXC&#10;jzo4xGMDkj3rapPkVyktbnO6tp+tX8nyN5agbmXOAR7etcZrGl3OnXUhiVmGN0bMM89xXqmy4jjk&#10;RZdgRdylx0Ht7Vh6/o19c2aanpstubuFtwUHmRP4hjvWfvPU13iTfD7WI3htlulW2uCQrDoGrtfF&#10;msDTVMMrYWePGTXAW2tRfY0uLrQ3hng6jbgE+xra8bMdVksLq6SSJxEMLnjPpXMqDnO7QUZOPqec&#10;Qa99k1u7K+b5JchSo5NeieAdYXXdK8iWQM4zsY8HjPGKyGtNPnHlyRwiTvxyf8av6Jpun292JZVM&#10;DZyssJwoPuK61FWsS+dO/Q17u1kDEeWwAOMkVTcPA27YCw6ccVs6i99DHGJpPOthxHKpypB96gRF&#10;lRgy9RxS5WtzXmTeh5N458M3+omS5KqcksPXOK88jsrXTWMmonAH8AHJP07V9FXtm72zcbRjrXhX&#10;xAsbgalNJKBtLHBWumm7qxlOKepk6bbrqWoKLMBVc7Qp4xmutvPBV9pejf2tNPtVc4O3HPoKo/B/&#10;Q5NW1uVU4EQDHPcdTXovi2zubmNVa5leAHaU3ZUADisJzUZamdNc7Z4tJe3SyFpmOT0GeKvaLqb4&#10;O+R1Ibgg1Y1axsWu5bWOUtJH6rj8KvaN4eS6sy6FhIhGc9MetW4xkhu97ItaVrslrfLOWUgYDt6j&#10;1rr7i503xFayz2MwS7iTIwf4vU1534lsjpEiLK4xIMrt6mrPhzUoVl2WkbJKV+ct0Nc8qVtUbRm1&#10;pI9F8M6PqF0vmG+K7BuZM55rovDurLKbm3vIfs7xMFR8nkY71yvhrXJLFn2SLLNIQrqe4PcCuyhS&#10;3km2yqhjm+bI4wa5qilfUuD7FsC2aQSJJ0OTzxXZaJeQyWwbHGOOOhrirzRyqgW14oYDhX5/l/Ot&#10;TQrq4skS3uo07DcrbgfpWVWPNG5cW09jqr6FWjNwrZIHr1qhaXPnQuqksUPzA8VctG84OGPGOB1q&#10;mpQJKwIyOoHWsKTvoW11RGskob92ADngg1tLM0cO+Rty45Y8Vj2O2RwV5GccVT8fag0OiS2ds2Jp&#10;Rt+lOUHKVkJs6CzuJPsdyXYMuDt57elefwa1JJqjxwkhUY8jqOabo15q8dnDayyiQYwD0OKbZeDd&#10;WjvZLpJgqSuSd/OM1tSh7Ju7MJ3kkaWv6w11AlngNMwLYU8tS6Pptld2EkeoQuHHr91v8DVa98P3&#10;1kBcyRJJt6Sp94ZqLTNYkjkeC885TnAcr930zXaqsWtxpO+plRW39kXd7Cka3mlXGSu05eAkenXO&#10;fStDTItQ1K2WSKMy3MS4zjAYDp9Kzr6HzLh2il/ediMDPvWt4a168srSe3siq3H3iuMh6rmvsNK2&#10;hYhvNSe3lg1GJLeSLBQA53VzQtpL66mNwcAcn2FbOpPdXdsb1pIY5GOPLRuR+FYM9zcCfJJClhvB&#10;71E5yUROC0JNLikW6kRXUJjAFJezXllcLKpYx7sMRWLcXd1DqWYkcHrk9D/jXQadPJeWrfaOScgq&#10;eeK5F8WxppJWRpHxKy2yoNpbb1x0pY/GT3EEMUkcqtCwO49DjvXOvYzbnZV+nOcj2pl5DcQQl2h4&#10;IxmulStJE30Oj1m/iupYZ4biKRf76dMf/rpdJkt/tEk0kyCXblDn5WPofQ1zB065/siPUomUBjgx&#10;g8/UCrGnWu/T5priRYfJ+YM3G/1A967OZp3Zztp6G9cahJcKxYqSD90Hmr9sWstTW3uiY/MQSAHv&#10;kViQxveEtHt3KBtk9T6VM+pXOp6oLO6xHJaRDZIVwXHue9Wp3JbNy+juJL2PypCYcjKZ5OasX0gt&#10;dP8AsaKZWccKRx+NS2NoZbWNhM6SL/GvWpbWIrqPnXf7xMYDYzg+4qXJFxWtznfE2vXVnp1tYWpi&#10;Ur8xjQYI+prn7a487dcz7UuH+6duMD3xXYa1pdjN518GWUpkHjr7Csa70q1t0Vre4Eyyx7iNv3T6&#10;VzVYpu9zSCd9jCmjuvM/0iFCD8wCj9atWi6hb3dverIxjgO4wkY3A8H68VNb3QhC2l8d0PRJAMlP&#10;r7Vp3kEItA0LgkjjbzmsW+XZnQrSWphXupaho2on7LH59tN88eDw61GjXWpv9ts/KW6DHfa7MKf8&#10;+tdPpsdve6JJbSR/voDuAI6L3qTRbKzdRPJGpYHaxK8gVo3Fasw12MiK4vooDLJFhsYKnjH+P1pN&#10;IhvbjzUjRpZGbliOFHau9LWkgMbQo3HBIzxVaCMRTnyQqhu61hPEdkLkdzznxH4S1K6hkhkiJOM8&#10;cYPtWN4V/t7wvM02qWk91aAEHPUL7H19q91gmZQFkw3Y7hU13bWd1bmGSNTG3b0qfrb6oFRd7pnz&#10;b4p1q6kvfNt0JgboZFwyg9j71j6fq8yaujGQxrkYGMgmvfPGPgKy1TTnWzixLj7vTNeH+JPCt9o2&#10;qpHcxMsfXcO2K0jVhMiXPB+8dxpdqbu3S4Lh9y854IPqKmvluNMPmyozDaDkEdPWsTw9JcC1hkhl&#10;JSDI/H3ravbuPVbAecrKyZ7da5nG7OvkW6NvwtqENzD9oCFix64yK27vUXXYrspC9B6Vy3hnUITF&#10;5cabNvDADjNaN0okmDLk/wB0CpcbMu94nVSTQXdsNpAcDjiuc8UIslhJ8y4UZPqKt6PdusQWRVLj&#10;IweuKpeLpI00iaRVClvl5NXQT50jOb908Rh8VPo/imSHeUy5UFeAwPvXYaf4om1rxDb2yktnC5bn&#10;b6nNcvrXgfUPEDyNo1lLczp85WNSTXQ/Czw1eH7Y2pWU9peLCYU84FdpIwSBXvTg0cVOotjSPxnt&#10;9P1VtJsbCe8gt2KNImPmYHHHrXtvwh1q58V+deXGky2SouY2mYFmPtXB+A/hFpFs6XM6iV8hsHhR&#10;7kdzXt3hzSbXT0SK2JU9F2isHE6I1F2NrxDbjyImgU5CgkL61jwaa0xUyySgOd3TpXaxWsE1kVwW&#10;ZRyT1yKp+Su4YHNZNDTuzNsNMhjDbs4PGDVSKyhs5mjj4y2Rz3NdAYmA+Xg1Qks5HuEZhkg9elJI&#10;bZtaTu8kZ6jArUUVVs7fYoY8H2q2K2pxMJu7PJ/jlbmeWFVUf6rLEdQM15Xo0Nna3ys8pIJ6gZz+&#10;Ve1fGT7MunRyyR5kVTtb0rwPRdb8/X1tfkAyd6AenfFY1pKN2OgtTs75NPvoHhZVYEcbhjFZ0diL&#10;WNzEMKB2OasGeORSCoRcdxxVS6QRRSNbTjaoyyrXnzftEdnJZ3OT1a5ZbmRWhGSMBzzmsCPTHMzT&#10;SkKpIxjjNaeq3CJK0sb+ZkdD/DWHLqNxLKke4BScY9aycpJWRjZSepObVlug6E4B49Kivbi8t7nb&#10;A0nPEgB4rbeS6jt4kW1VlRs5Pv1Gant7A34MzFVjU/Mq8lamDtuPka9TA0+aVrpPtKjaOSx710dx&#10;Np91d4sRHAgQZPYnv71VutKhiilbzcMFOB6VzunXyR3MjtmQr8uR/hWl0x2fVHUwSiIRsduWyODV&#10;1soUuGh3tj64rA+zSX432pOR2rf8PWWo267ZHOc9z1HvTtHqhJPY5bxVPeXUgSK1eBOmSetc3f6U&#10;3lBZ3kiJ4UqM/nXqOt6e0jnew2E9W61h32htN98lo8djzXRSmoGMoSd7nnv9iSWsqywsZ944YjpS&#10;X1je2YWZ3xGecV2Q0qVrhI41dAOACeKm8SeHZ0tEDsJFZenoa1lXTZmqbUTzubVZGcIQOO4qtLGy&#10;uZmYg4yMtnNbtl4dm81t1uWUcAnj8as3ugmSaMENscYUAdDWsVHoLm01MLRvOmLOoJw2B9a6awvr&#10;q3g6YwcHNTXujjSNPRI1ZWx/F3aotMjkmtG8xQGJ475FbWtoioyV9y9pslteTMZMhucHNX47Z3ni&#10;eFcpEd2fftWdYWAsceYN5kOPStu5vPstiqwIDzhvWqj2Fe6uLdQPe7mk++3U1n+T5LmIqp5yD3p5&#10;v7pCMx8kcbRVu2026mCzvDKWfkD1qJR1uSpFnSWSFsvXU6VctO3kxRsxHoKboXh8Kgkvm8rgEADJ&#10;NdRBeafawCOzRQy8Ngc/WvNrJX946YXaMfVIrqCFWkUrzxmshNRMUudo4PBArrLuaO7UBxkfWuX1&#10;O1xuCQsT6iuZSitjdKSJk1IzL8yj3prr5rEJgH0rC23UMjeYrgdiBxiqp1a4W6G1TgHHPcVad1oD&#10;s9zqYoQiMrbSeuDWVq+oR2+BswxOBion1B2VWyQf5VPNpf8AaGmPeSS8IeCTjmt6KbehjVdtEUb+&#10;5SeMbo9nHUnqKxJLra5iQ4PQEd6s6wq+T9njkLNjA5rJtrIxxDLkMTz9ampKcpmSdnodRosksUIk&#10;ySSPmHbNJdXMkkx3q6n3NXtFEEVuGuXAAUceprP1i8nkldkVY4+3HOK7oyioE1G7osajHokek+ZJ&#10;dia6YcKBytcv5UewlY/Lx0b1qG8ZRNkNnJ7dKkjaGS3MLMdx5HNcU8RK/ulRir3M+WcLcOzLu96k&#10;m1G3iQ7k2n36VsWelmeMEAN+PNRan4NaeF5PMYkDp2rqp1lbUmpzQRgQ+JGa5SNVEmOpY8Gte/vp&#10;GgzbkLkZ45yKpQ+GUUbQrA54BHNdBoXhx/lhlQhQflZv5VtFpgk2rHnbzXU1980hHzYx0GfpXc6N&#10;NBAI1nynq2K7Ox8F6XHcmeRUlPHXoferWo+FNNuUzGCpHbtXLVrpuxtRhOMSx4f1C0ngWKKZS3GD&#10;mtmexkjQTKQwzncK4/TNEbTZBhspniursJh5A5JA9aysmbt8yuNWRip3jOPWsi/uYYZS20EMcZ9K&#10;t6pdeWxCjP061ymt3cbEyHdux6VnyakSl1NW7njmt8rtA+teT+P1WCdnjOWJzgenvXRz6hfNGVjy&#10;o7ViX1nLdXIMwOe5z1rqoUtbmFf3rNGf4cuLjYjBnQHuDXU22otaSKzfOSAOvX3qKWK3t7FVSJdw&#10;Xkgc1h2m37XvkLBCec1vVfu2K52pcp3B1a0liEhyhPXIqmPFTHNtDJKqA7SQOg9vWqsj2Rtdsa/N&#10;gDOc4qOC3tfI8tQM54OOa4Ipmkua513hqS0lbzZJC7tyCa7S2aNlwvK46V5dpqtEf3TYwa6vTLyf&#10;yhnOP5mqdO5cZq1rGnrVsrKWQBSOlZlrYrMNrtjtWpA0kiAOePeqE0xgmPYZ/WsVSsylZGTqWivE&#10;x+c47EelYV35ltkjLAdeOa7i6ZpoMqMnHPPWuVv4fMmKtwD271qlYycbOyOfu547iMoxwxHam6La&#10;ubjgkcj3rZt/DN1JIHS3JBOQcZrodN8LSxhWMYDg5JpOrFaCSd9jEntrNlIdMSAfjWJNr39jExeS&#10;xU969Kl0yAqEmjBfoCe1c54i8IPfnase5McbRTp1op2Iqe0WsTi7nxU7qHiYhm5wwNXdF8RxXDeW&#10;7ncDzzWh/wAK/SC2KbXIx3HesJ/B15b3LNCCB1yD/SvQjVpmSm4y1R2umakWkWNZFIz+Qq9fa0kV&#10;2kG7aT78GuIs01LTcRyQu3vjNb2macsy/aJ1PmEdDXJVhBPmOmFTmWh0sl07RboZecZxT4NVVl8i&#10;bhiB+PvXF313cWUxQSEr/dNP0qaW4lDM+0epNYOF1dFKXMzxP7RdXEyxvI3lAbQuSQo+ldh8PtQu&#10;PDtxMX+S3lHzNiuZ05/LkEM6gk94xg/nW9DeCGB4YLEzBXzJucgn0Br0ZOzPLmuY7C7RtShZ4YNz&#10;MwMWRjIrnI4b6+8S22nskiGNwxGCM47Vb8P+ItQh16yjubVVRSNiNnbt9z3r0VJtJs9ak1u7jWWQ&#10;fLEifdAraykOU3OMo9SfxAuoWejuqgJ5kW6P5ehxya8LFhLcavE94wO98sS3avZdd1pdW1h3lkuX&#10;EsOyNVHyxnoOO1cLrGhxqqRysBKjBgQMZ5rVRShY1slS5IvYmg0mGyBvYZGO8YK4+UD61PpIdZCU&#10;Bwx+dexrf1CK1fR7X5XjDIARjvWZpMMQlVjMcQAqwPGR/jWKTJivcTQalLHboYZIygB4+tRQW32i&#10;3ZQ3XGD3qHxdqcFxq0KW8bsJRgseikU10urO1jYSf6w/IAe1a7FSVmkalkrWenvaZLtnK57e1Vbi&#10;GCcEZYnODx3HUUR3yx7DLlpCuOasW2ZYAyqR5Mm1+P4T0NZykrWJ+FDJbP7L5KwsWQnnHXp+lRT3&#10;clpfrC6qHY5BPTFb02nyxhL5QfL45xx7VzXjJ5vPgvIYgiYOQBxkd6mEHui0k4s7WK4vX082McjK&#10;HkWQ7epX0rYkt7az2NC427QX54J9K4bS9Qup44rhlO8xEDaTzj096kXU557V1XqrH7xyarVIiDWl&#10;zeutUimDwrAGBOCDXO+LI9lrFNb5RgB0PP1rX8N2M1xcG4kyEAypwetZXiBvL1QwEE5bgGpVR9ja&#10;Mrpy6FDw3fu8htrrJOPlPStmzhMdw7KcAHg+1ZEtjKl4ZIolHy9On5GrmnOzIx3t5ucbX7/SsJVJ&#10;LZEW6G3bTiO5Eo2l+xNdRaww6rai3uCAW+6TXn72s9zMrxFjsIPHbBrudKuDJbQloijpjp0NclST&#10;ZWsZaGJ4o8JJaykzYkjPGFHT3z61wuq2WoWN7A9kyugb5kIwSK92vZIL6HyJgCGXg+hryTxXdRaZ&#10;qzW6qZNpDK3atKcFKOp1yXNC503hnUIxLC00ZQYAIzwD3rrrlVaJvKf5sZGD1rx6DxVC06R7CWPU&#10;YrsdG1qOSRFYlSRjazdK4qsLM56dk7HWafHIbf8AfE5I4NTQSSWjF8n6etVbOdghG7cO30ps10vm&#10;heRj1qImygjVF/uCtHyCPmDd6ralYrdWzPb5STrtHGfpVAzSKu5MFQee2K0rObeqsrbXHWqTlHVA&#10;9GchqP2iSaOK5TDKdu89dtZV3BtleMMWU9K77xFZfaLYXEaZdeua4a7gvPtRG3Ct0bsD6V6NCrzo&#10;UlbU818baAP39wVIXOTjuK2PAdppdjaxahG6+arhlkBGVbuPxFdXc6ebuxlt7xQxI6rXA6v4U1Sy&#10;Y/2bG0ok/hDYrerD2sbXMKkFK0j15Lq1vjut51UlgQQf4vStlp2ewZNxeSMceoNfPHhq/wBWsZ/s&#10;d800Zik6Nkd+ma9e0TW4PJaWWfaxTDKWxk46815dSi4OzHSm5StYqa/r9xpdnLNKGlGehNeT6v42&#10;mvb8Q2qrH5hwSAelP+IHjN5biewhYsu4hjjoa4/RGikuzJIvQEgjnmvTow5KZeIqci5Ys9M07RtQ&#10;mRQ08TpINyNnO361qR6W1ndJgseD84PJrP8ABephlS3lbJHPHaust5o724CAEEHGMYArinJ31Oan&#10;qtWQWVl3XLEnkHvV680y1ZEZIQrjrgVPaSJBeiKRSGBwa2UdTKynG4cc1m5amtktzM0+NYQFkiIw&#10;ODWkrwIokjjB45J7mqkyuzFNuDu5NWIoEj+Vm4J71LuNdjWsHt7iPzFiXI6+tXbyygmt93Qj8qzN&#10;MCxM6qB83StpGiaJU/DFSnZjijJtrby2LKFKng57VBr1vfQos1sokjx8y55Fb5jwjCNQCBkCmWjN&#10;NwylWHUGuiLW9h2sUNKvZIIo2bI3KMhuDVr7XaXzPa3MYdTzyP5VYvFtbiHy5ACQcDHUVjaeWg1U&#10;2zZOzk59O2Kl6vQbVomZ8QNN0n7NGsVo6LHH99Ocn1rhfDvhi41jVNplEKK2VkJ24HrmvVLrUBcw&#10;ztDCm5CVdZF3Lx/nrVC21qxh06WeeyRdoxIFiHA9BivRoTi1y9TnrxcrJDtD8IzeS8S3EMyIcl1c&#10;lzj3qXxd4fs761WORCZihKt1BxxisCLx/axwNaaPHNFI+QQ4wB71c0u+hm0iVZbiVrjPy5YjYT3r&#10;pTSIhFR9Th77w9rNkr2628MqjJVlGDj3qewZdVtVsr+38p4hiS4DZVV9x1z9K7e6lEVtF9tUOrn7&#10;+7DN+HpWTqtrpsJS6gnEJLKG+XK4z0pcqWqKadrmLbaHHHcqunXEbsnzRyyKQG/TrW34XkistTaG&#10;5h824cFdsh3RN9B1B96t6vaLbJAVhjuIpVB8+OQgL7fWqltb2Mk4FzA7zD5kcMcj0rKU7MFGLRqa&#10;hZQNFmG0JZTuyM5A+lYE/nRyruikSNjkMOn511Ns3mXVu6TyM4UqSPX0NMvrOFJLlb5mWNlyuzu3&#10;f8alTjMtX2KX2aO900ssgkdARtByBXL3NnNCsiMzxMMlG7Cr1hcPp8kghX92ehJ56+nQ1p3fim1u&#10;bSW11DT1Rtn+sVcq/wBDST1L2Rz1lcMLZYriNJ8Y3E8Fh3rX+IU2l6zb6dBpcstm8UA3On3kf0Pr&#10;VOBI54FzGvswPaqF1NHBOYkQ4Xg564qovlY+XqcXqkPim1l81Ps13EDy6cPj3FdFoPiCBljtboOj&#10;4wfM4zWsmm2mqO8MjvEzpldr7c+1Ub2wn0iyNvqCre2XRZHi/eR+xI61Vosh3ud14I1K28yWzuB9&#10;osJByuc7Ce4zWnbabpl1ey29vevaqozG8qfL9Ca8b06O60O/ju9PuvtFizc7H/eRA9yp7V6BZG8t&#10;Ej1COYzWs4KyAtnDf0ql2M1c39b0G6hjXy3jc4yCjZU+9eX/ABF0DUBLFcrp5lVTiZIiAzZ+td2u&#10;uOsSxzAov3CwP5H+lFxdMzGJ3M0MnDbhlloTSNOh40dOv9OvFv8ARluLMMux9pw2D1U12nh/UkbS&#10;hZ3Ni6lB8u4ZP/6q27q0kUYuIwVGcEjqPWkjt45FIxhgODWFSCk9RwXK7o4e+8N2rRXF8ykSMxZG&#10;H8qseCtMleeRBMghbnJGM11ltpyt5ttMQYZBtUNwFPrWLb6LcaN5rmVjtzsRzxipnK0dBtK6djz7&#10;xjayatq9xDbr8toSoJHf0rG0HTZ3uPtCqwRDtJA716HrmjrHp0l8bqNZJhu2Ic4+vvVL4V3dtbrd&#10;2V9IjQFyyl+cGr9p+7uTKMm9eomkeH7syJPapvaQb0cHv3BrrdIW9vLzFzGYWjGZMdh0p1vrdpDc&#10;DT4bdVfcSjj7px2rX0vUY5rr98sarL8jrnFcdST3ZrGFuosVvdW1yblrvzbfHzIy9B6g1BpmtwT6&#10;mYYUeXY27BGAMepropm061jaO5YmAjHHpXOPDpluzy6bMqrn5ipzXPpLc3aa2O/0OQtIGU5SThv9&#10;n2qC8gkXU3woEY5zXnlr41/s26FrDIsnP3j0IouvHFzJdbc/KRy3ufSlCi4yHLl5dz0+zmtraVo3&#10;ZWWQZGFqhrNnb30nmKskZHZxkVyej+JLee6jikYru4DEcA+9a99rD2gZJNpjx949PzraEbO5m2ma&#10;kNnCiRzqFLRnk1rR3jNCvpXK6XqZe5a3WN1jkAOSOhx61tWysn7tup5FZ1EmxpaaG3b3SvEUdRyM&#10;YxxVbUNOs9QjPmRokgGFcKP1ptsoSPc3FJ9oCv3PNZ2Zfqcd4h0lbNv3kW4Lko6jmuI1S5hjbz1a&#10;WCdBwwfr7EV7bqVpHeWTDAORkA+tfN/xVjuNJlf7QWjYvgqOePWuvDTUvdImrK5q6Z4klvGkklZZ&#10;FiOG5wfy/rVmXX7a7h8nyZlCk4KkEY9TXi0GozR3e5HZcnBweGHvXa6BqEkkHmArxjjuK3nS5b32&#10;MVV6Hb3N1ZRWKGQuxfkZH3apz6vHaWzckl/unPFYGr3UzRAv83TAFZGrXVxPAsEOTHjBJ6j6VjGC&#10;ZTlY6ObXRLa/6LI6uMAruyB9DTE8QXO5YpZm2EY2k8Gue8O2b27j7RzEW+b/ABrX1fTUtZAY237h&#10;nkdK6FSVzJTe5t+H9RaCKdmnKrvztJ6itqaWHWI1s0Yx7/m4GeRXDwtElsZJ8AIOD3FaGha9HNbi&#10;ZV2OuVVVPJrVppGbZ1eg3FxbyHTnO47wM5zmurneOJYWJXcoKg45I964jTLhYCk0iiI5BAbqea6u&#10;BptUPmokaiP5SM9uoNTbUFsbdjfQ/ZBGo2YJBPfFPec25M1uwdm4ZGOQazYEity6zMPmjPI6BqoW&#10;kMiSpJLIdrMc/N1NZuTRsnoa7M628qbQqSHJz0P0p8Wlx6tYJNE3llBtweMVO15ZrGv2vaIEHb1q&#10;xpupW9x+8s4mEecBSMZFc6d5F81lYwZ9AkjgYSSIZAOnrVHTobl7n7KEP7sdT6V1Oq6hF9oKxoAV&#10;4Zepqzo9r9pBmkVYk45280q3uiu5OyOZuZ/sJLW/zuRhx0BHepvD8yG3McysAQSsg5/A/wCNb11o&#10;FuySTQuJCxJwfT0qjJ5Wm6Jcw/Z181lwh9D61PtFNWBxkmRpeQrc+QZTx0P/ANeq9lcO19JKsmM8&#10;Bc/eGeKzluZBOrvDG/GDgck0WLD7YzyL5QzkBulYSS3GrnXrdRvEokODj5jVq3JCgjcV7VhWN4vn&#10;mNk+XGVz3rdguEaHb8q5/WoaN13LcM207WZue1UfFeh2niDSjbSbEuACY2xyT6VP90hmyB2IqxGi&#10;PLvXnuTmps1qhPVangM9tc+Htc+wsjSRE4NX7e6t7e/2OoEMgxzwVPrXd/Evw2015DrVnAzOoy+w&#10;ZOR6ivMPEf76eP5CCcqxII/CuiDUiVaKZcuLmewvt0QxHvBJ9q6jTNds7v8AeAbT06YrjtPMwtv3&#10;wMmzhQfTHStmzjhwjRJhn+bFEhxbTOujCeaHXlyOtUfE0kjab5UqgFmGeOOKg+03LSxrvC7eNy8E&#10;1r65ZtdWJ3AiQDnnvTw7UaibJqXsdb8F5tG0vSLq7kuokcKSSB1PpXC6l4mgv/iOIpNohC4Unjkn&#10;vWX4P1ZfDOoMb9kuLEtveJjjOD2z3rkfE2uWviT4iXV5o9qul2/y+UmeOOpz6mvbdRPqcvJqmfS2&#10;jyjaAGyvG3HTFd3oix/ZVm3DdnGDzj3rxX4fy6n5MaXDBkyDuDD5hXp2m6xIEMOlw/a7ljtLfwp/&#10;iajmRTR0OoaxHp062Xmbp5V3FFGSFqVZhhWyfXmue1pv7HSKa4tJ7q+uAS7hSSD7+lVR4jZkTzbS&#10;aJsjJKEce9ZNalReh3EBMhUdc1oQQIgVmAJrA0XU4LmPfAkhCDLHGABWhpmowzXflGTLN0wOKaQp&#10;M2l6UGlFIa2Mzy744xyTae6xqXIQDbnAP/168F8MaC1rqzX7xyRzKSpVmzlT/SvfvjATJDJCshik&#10;4KsPUV5PpjzSuLy9VVbG1mTocdzXm4idrm9GF2mXNRDRRKyJ8pXmsO+1NtNiZwobjoRxXSalcKdO&#10;aKNN+3JyO4rg9SaViYyhIPA3dBXDR97c6qjaZynm3lxqcl1HBlPMBKH7pHpVnUrCNpUlih2ZO7b7&#10;+laeoKbO3ASNR/fI4/8A11iy34R0ZpGznjmuz3baGSiktTtbWP8A0JUmUbiPWq/n/ZhKIysZ6Yz1&#10;pmnT3U1iskcZkXbndjrXN6xqSzTmBl8ts4PbNcDjzPQ1nJRRtSTR3FnL+8/euuPpWFpGkYvzJKAo&#10;J6dqkWSytYMtO5mI+QIM4+vpTrRtUvI/Mjt8qODtPX61pGLRk2na52WjxWllt8sgAHnJrpMxTQFo&#10;cZPf0rzu1t9V3JJIh8s/KSPauo0vUI49se7ApOLvdlxaZbubHzDvmkfnoopkcL2hUKnmIe7DOK01&#10;nicDcARxzSXG8oDCF2+9awdwlBoptFEi+b5IBz0HNJ/ZouHjmuGDgcqg7VbgfK5l/lVqOOOQ7Vkw&#10;fTHSm0hqJT1LTdLkgWR4hGQf4eo+tYsFrp1vq0M8kaOkbfdJxkVf1K4eK4WOQ5Q8E9qp3UNnLwrA&#10;t1601zR1TIlGL6D/ABIuh6vI0fnpbAYKpMm0H/gXSq9h4TAhF9DGNmCFK4KmszV7N1h2QHIwDgjO&#10;aq2OrXViy2jzyJGRgoW2ge9d9GvzaM5JU0psj1e0lNyVCldnQmqenQ/abkQzP39OK0728iU7tzP6&#10;EEHNczcatJb3mY49kmeDWHtnGroUoWWp38OmoskbMisidT0rqLe+sRa4h2F04POa8qg1zXGsjGbV&#10;drtw6t19qLKa++0keXtLEbgrVvOsnoVCNnoj0C7uppXPlkgY7VHaSMk4LE5bgms2K6dbRT9lkBUf&#10;MQ+c1NaapZSyKsLP5nUh16fjXI6Sa3Nk7SNm9iulj3Q9DzVAvqzH5ocir66qqxDcDuHXjr6VZtdQ&#10;aUAPEVX1rm5TW2ujMQ3UpOydVAzyKiksbS4YbQVJ6H3rdvLeGUHcBz7VWgWG2jI8sMcdcUcqewrd&#10;zmrqzeJwu04rSv2MPh6GGP5R1Yjoc1bkEP8ArHyT6Y6Vh67fN5AhjkwAcKCM/hXRRk1ocdSno9TL&#10;SxkkQmMEnP3qdZ2DeczXHzKvAI9a0NKYOFiRW8xjjaRyK3brTfJst21TxlsN3q01FtsjkaWhy8ss&#10;nOxx5f8AWsm5lku7gQ3M7JH/AAlemPf1FaVzBIdyRlVUk4z1rKvLG7Xjcp7nFZtqT0YQv1Q+40yJ&#10;HTEiSIeSV71afTYxD5vX+6cgYqvpsUz5hdt3HfjFadtplwrFmkZx0Vc8Vp7LTQ0aSF0oMiKIwSxO&#10;Miuh+0Ko8uUFvUgVBp+mvFEZGba/90dBUzoq5ZuT3JptK3mTOTIbq3s5G80KwbpxxWlYWkn2baX3&#10;BedpNc1qupQ2q7ZHVWB7HnFXND8U28h2bwyH+VJSlbQqik2b/nSQE4/WmR6thxuAzVe/ukZR5Hzq&#10;3P1rDu5nWU4Ugn+dZWVzqjJo7Fry2ljywU0yK5t9pxGCK5mGWXygdwB9KsR38cQxJIAT/OhQNGzb&#10;u4Irh/MUbT6Z4rLvtGs7pyZXIb/ZNUr7UIo+khJJ5G6rFlqlsyo2M5qnFkpJ7oin8PLGu5m3jPHv&#10;XMa3atayboULDv8AWu/lnhlgD7yB1rmPEMsSg4IbPYdvrW1FPqYV7LYwV/e258yIAsDkVk30Kxch&#10;CPStCbUrWGPLSBG7buhrLv8AUrWVdrtx/s85repYws3qRw6kio24gEdAaSPVmNyNi5GeBmsufTZL&#10;li1onuCa1ND8OX7ESsuD2J7VgopminLZo6zTJnaIKIWZ/b1rT0+7ullWJ4ynfkYyKo6etzp7CJ1X&#10;ryc9a6FGyiySgAe9J07alc3VGorSLEJD0xmuW1u9b7SIo87i3OOcVpX2qLHaPtbha4qDU2XUWa4Q&#10;KrNn1xURi+Yc5XaVzr7WVza4lYpxjJpLb7OJBI2xvcmud1HVhdQmIHYR/EvpWPYapFa3JhkZyvbk&#10;80p0ZvUcai5rHpS6lIsTNG3HUc96g0vxFN9pYTghM44/nWbpZ+1RAxsCpwavxaNDJEx3bZDyax5I&#10;WszR86lc6MNFfr5kLgn1HpUkO5AE3c5rj9Ou7uzuvJRl27sEmukhumdg24MO+KfsLEqcXqi/LKET&#10;5lzn9ariSCR8soHoMCpnlV4CoGT1rO8uVpcqAoPrUOCHfXU0o7K1mXDRIfwzTW0yBR8iDHpjqKpp&#10;dNbShXyB61tQsssYYYbiocXYairaHl/xC0e5VvtVspwOo9BXLaVqxjlWKQkOOoIxXteoW63EDRtH&#10;ndXm2p+G4Y9RaZo2jAbgYrpw8k/dkctp056bM8S+03FrqxeSNXcHaEA7ZroW1iJNWSGwgkJkKht4&#10;xj1q7rPha/8AD2peZqzFkVvmOMsffFQaQg1vxA1xpdg6RRFSS3LD/wCvXpcifxHLVbim3obfjR5/&#10;7VjuFt0hVQu0L6EZq1Z39ravF9vuXkjkAGzBOM1H44kEl5JHI+PKQd+Qa4a6u2a2K7iSpGCT6VUk&#10;1axty3Sb7Hrmg+JdE0nVJZJQTuhaMbzhce470z7T/bVxNdOiJHEu5Cn8Qz0rz/wTp13rSSSyx7oh&#10;kMW6D8a7nRYLk6VJ5LhZbf7it/GoqozZzqetktCPWPEjrCkEkKrEmAqhcc+9YMpa+WW6WQI0QJOD&#10;x7Vr+MLQXDrKqndIilT0BOOcViQ6PeW2m3cnmEHIJUHIYA9KcnZHRJ6K2wXtvcxLHcA5IUALt707&#10;R9Sa/Q20zbnibK46Ct7X4wsdnNHCpLxK2AeCRWNAtot61xCp+c5bAwc1zuTZXJ7qkaEkKTTJKCV2&#10;gD8a6PS4IxBIxZT9oCjHptrP0aya8USGPKOed3GK1LnQrtmhbS8gqeR1qvZua0Zi5p3Og1yb7H4X&#10;RNnySJsBJ4P/ANeuU8XWyDwraK2HZ34fqenSrd9q12t5Dpet2vkWf3ckdG9ayvEBuU1O1sljJsIw&#10;SkhOSR2rpj7qsy4vbyMfw5NqK6nYRLMyxwOGYL0YZ6Guw+JEkMF5FJptosSuOZlXhm71gaaLaLVS&#10;m4HcMYJwBiur1fVrOSyht0RJH3DG3nknGKwVRc7RnCNpsyh4rvNN8LfY0P8ApTHMcuPuD0FcfHd3&#10;jaomoXs0szZyxfmuy8aaXbyXtrbWy4kVAWXvk1ydzMvmtaSxEBODngkilJNLRmyj7vL0OoGrafqS&#10;rEJGXaDyOMCtfQLS3s9DubiVxOZGwA3JHpiuDsTbwbtp+bGea1bW6Elt5Me4A85DGov3Eo3audVo&#10;Nun2ttshw443EcH39q3Y7hLaB/M27VbqOhrxXxC+paU32iCWRDjqW6j8a6LwB4l1DUvC3mXjrKY5&#10;CuNvOPUisK8Otim+SST6nqV5PE+nC4jYqPUGvPvE0Ba4+0iITHHI7kVrjUrW40Zlt2dPmwybcbTX&#10;Iaxr62135bPuGcHsazpOyaOranc1PDnh7T59RS98vZkZCY710T6ZHHJLceWGGeMVi6VqkF1bbrM4&#10;ZRnb3FdD5kz2CSZ5wNy+9csnJs54KO/cu2E+EjPJHbParepCOTbOuFOOeKraVB5pXcvHX61svaho&#10;XUIBnkkVndJlwkkzD0q6Jmkjcgrnj6VajkaKdtrHHamTWwtpFcE4zyMdamKwibcu4bhwCa10Zfc2&#10;rC8WW2MbqVbv7iqN7pcDsZkX8Kp3ty1jbiZcHngetTwagTaC5bCnIzHURbUvdG1dWZzl7Y39vM8w&#10;AKCqqyK6kS/Ie3Gea7dvLurd8ckjtXEatC1vO0TA8HNd1Gq5aMz5WlcwPEGkG8XzMKZD0dvX3rzz&#10;4j6hPbhLNgIXHB2HrxXqF1f+WFF1AGjU8beua4bxx4fGpyi7jfKFSevIPpXUoRb94cXo+55DdM7O&#10;WLHnkknrT9MuZIpCo6Gta/0a6hjbfCQFGay7KMK4Y9jWzStZHJK9j0fw2ssDRSq4DOoIB966lbq7&#10;t2Ez9z94VyXg9RNaL8+fLPAJ5xXXSLLJCkSLgv1JFeXU+IzpiaheX91J5m1kKj72eortvCRa4sEm&#10;ZvMcDHPY1maFY/6KjXQWTAClSOvvW1p/kW1iwtYlVlcgqvFYSl2NkpSakzQl0++aYT8bMDK+1NvL&#10;WcRhwCV78dKn0+7lwRwfY9DV2C82sxlQbT3zUqUuqNFG+pl2dz5NzhQxGOfatazkVn871PQ0OlnM&#10;PliVWYdQMZFZqym1uWglJx/KtdGirWOoDb2R/UZ61XiufLu5A8eBjO73qKCTdbqx5XHP0rF13UXh&#10;TZCygnvnpQn0Ls2rnQpLGxLBe/Oao6ohhk+1whNr8PnrWL4V1Rr6OaC4cSbP4xwOK6X7LFNaCMgl&#10;D0pNWZMWpHFatqn9mq7sA+8H7p7VmzXcUWnPdXFyUtp1JzHyM+hrrtZ8MxX1lJGqkPjivH/ES6vo&#10;8kmiy+WbJskbznBrfDNc25Mm1r0Lc1tJZxJqSwssEjnY3UCp5vEtws1vd2tvE6uBE4I5DdN1Z0+q&#10;ar4d0NIxqi3Om7h5lmRuVcjjDUunalZ3z5htNiykMwQY8s+3tXoMwe2p39zY3FzooulmaV1+ZlU5&#10;I9qpaDHbX0iJdTq8Z5ILdfasjXdavtPNrLBlkVgJUBwSnf6mt/VbLT9U0yz1TRDhJHUTbRgxk9cj&#10;tTe1hNr4XudxZWdrJY+TEyGADHl9ce9Yt2sVvck+SCqfdZeoHvWjoFjNYwMv2gsGGeuecVxXiu41&#10;bTdYDOxEFydqHsW9CPSuNxcnoa00uW7R1mgzxTyymONUIPJB4b3+tafkm8UWz/NIMsMV53o9xdaV&#10;fi4wjxTN+8VHxhvYV3Hh/VrK81OA2byrcxZ3pIMN71k4OnIpTuZGpWMUcksVxCFcdGHFYtla+dI8&#10;e8IcnbuHB+tdz4sjtbqxW+WZYJsnepYDd9Aa4uGaO4n8qSTygRgMla0puaLlZGppOk2N9oU88ztH&#10;Puwyq3C46Gsm80uzWAt9oSRwDg5+Y/41NpwuLPUWsWmM1rcoVOTyDisS90u4tfMzO0ADbTuPy5ro&#10;S0M1NIqDbLfR25mAdj+7y2CDXZ2mlapBp/mXrrLbsPme4UEY75Jrmtam0nR7KOPVHS71aMiSER52&#10;qOvzH19hXm3iPxpq19feUbqXyGOBCGOzHstOwXW7PQ9ftraF0uNH8lUZj5ix8rj/AAqHT0u20ma1&#10;uGkNuzZQK33T1rF0G5mjMatGxR8BgecfSu0g+x28ASZZA8n8Kgk478d6IS94UpLdHPaXcXUbh7aJ&#10;rgxciKRuD6jNda0iyW8dzYA4YfvIZV5jb0J7VHoGnT294wgulWRW3x74gGIP8JB61Jqt9f2l3uaz&#10;UE8OyptDDuSK0lHQiDvrc2LKzudQsTHs2ygYVgu7B9xWBqIvNEuJJJbOS7wQFjjOD9a1tN8RQ6bF&#10;HvZ2RyNqomST9ewqzrt1YzWi3SxSnz2xwd+369/xrGTSWprTuc3ba1DfyskdvLaEcMk4+YH6f1q3&#10;dWcd3pc0dwuNgyuR976Vm+JbJfsCXlm8YuYsHcfvY9CO/wBal8P6y96FtNUkUIB1UDj6jrivOq1r&#10;bG0Hbc8uuzIdQe1jEg+cgA1R8R6Hd6fEsokK7+cqe9dz8R7fTYNTgmWVYWB3bh8o+tY99fR69p4s&#10;0vI/N6RsCMtj+Va0qt0mEqbu7mR4R1pottreWZuXzw4YhlrsNO0fUr3WY5nuGhtW+bZjkCqOjaDF&#10;dWYVfJiu1T5mU8sRzxWz4Rk1C0nEl2xniDYDspBU/Sick3eJlyvlszq/EGgyHS1t4JtwZflZjWLo&#10;nhc6ZYXME9wrySqxT5sYJrtGnS9sDCJYySMqyngn0rl1kvLp2t5ISGRiPnPb1FYNyRq0nZnlfifS&#10;bzTGtZNshEhZST1yDWt4cs5LiDFyjq/G0sMD/wCvXoF5Hp7xrBqiZRSCCBnaa0xb2Munm1hjGwLw&#10;+MH6g1s6l0rIy5ZORQ0XwzZrbCWSYLJIuEwe9WdL0+SCwngvMTJv4Oeo9amikt1treFJNwQDgnnN&#10;JMs7SSsrDYRn61KTZorISyELR7I5AJEOcE84rWb7c80TqwCDHJ5ridNv4P7b81I28xTh4yK7uO4S&#10;UA/cUjpnpWM9xwd9DSWF9gZnyO1C+WM7hWd5nkxbY5NyH+E54+lTxzLPb98r/KoVzU0LeQhsZOCe&#10;lYPjfwrp3iC3Md5bLIWBG4D5lNaMTy+YV6gVP9pKMqtyT70leLuh6Wsz5P8AH/g2fw3qUlsiu8an&#10;KsV5xWDY6tLApi8sjHQjjH1r6/8AEmg6f4gs2juI4yxGAWXkV4J8R/hzLoUxurSFpLY/ewM7a9Cl&#10;iY1FyyOWpRcPeWxwx1yaYj7QpxjqDXReH7R7+ya42lSvJ5z1rmjpV4jCZrKYwnJ3bDjNdb4e1mLT&#10;7QRSRxkycADIJp1El8JkpqT1Zo2NqFUeYu0qfmU9h610B0aa400zLG+Y1+U+orAtbfUL69WS2LEy&#10;cAAcL+Fet21rDpPw9ls7vD6i0RkXnDKvrj610UU+pMpJuyPGtYto1sJLbO648zOwDORV3wHodvb2&#10;E/iC8beYCcW4HUdiT6VmSXW3VJLh2dperZ6EVveHoxe2l5cWUDLHPHtkjbojeo9qHUs2JJO1xmi3&#10;Vzr2slifKidhhSMYFejWFs8dtNaSkwycgMO4rz3whY6hp+stJNHtRMfL1/Wu+v7i5v5BNbqFSIqp&#10;Knt3NRGd5XsCuk2y1a2kMWlTpdSMUUE+Ye3pWTLLHFpzW6vIWJ3I3X8a6jxBfada6ItmYRJ56jJJ&#10;5Nc5avC1sAYz5OPvHrj0qpdNCorzKVze3c95bWtyifZyOGCdT2zWtbX1xZyfYY/lcDchAqvBNBIo&#10;Fr+8YZ6jPNZ9pDft4gEjAh92MH+EVPKk7lI0JtUTTrSSS6YC6P3C3LE+9VtJ8V3RJ8wFtw/h9Kn1&#10;3RJZi7XLiXcMEDt9K5PwlZPZ689wZFk09GIKhv4s4Oa5qtFfEzaNRxskeu6BdF7XczFgw/Kpro2Z&#10;8yOePejDBxSxmzg09JrbEgfnI6VlardRyShUUg8Z+tc02nsbq9tTM1bRbW3ukubCXy4inIc8g1z/&#10;ANqS8vBFHNv2cOi9vxrpJ7qOcLFEMsMhs85FVH0y33CWCMxt0JUcmlKHMrmUo66D5rsR2KW9srK6&#10;gfM3tWhpd20qpvADJyQf6VdsvDsMsUbeeIxwWz1/GtEeH/Ny9kY3x97FRzJaMpKQ+3ut0WPvLjjP&#10;FWIJDBIq7WK1lNZ3EEm1sgg9RUVxqgt5fLkl2Eeveiy6F8x1K3CEEY4xyD6VgeKvCGn+ILRlh2Wl&#10;z1WRU4J96dZXqzxq5YKD0ya37eRXRPlx64NTqthSimeS654S1PS/JLQrcHIVinTHqawL17iC9LWa&#10;NG0TD5GHIB617zerDNEUkRXXuDXP3uj6VeLIixBJfUcHNNTfUXIzhtJD3jLIy7VHLA1durhJJJEe&#10;RgV4OOpqbUNBuIGi+z7cK3QDnFZGuW1wjM7K0W7GRkdacGnI0laxzus2keoCS3HynJ2c9K4ufw/q&#10;sN2Fjj3nPy4PNdtMRDJuHUd/SpEuIXw0yEMpBDL617NNrl2OGUWndHY/Crwbc7bWfxDfTiN2BW1R&#10;ycgetfRWkPpel6Yl4kccEKNsG7jBr5l03xLNayxSx3E7eWMbRxkelM8R+Mda1meP7Rc+XbIf3Vuh&#10;woPqfU072RVr7s+p7vxVoEaYkuon4ycc1gzeLvDM118vluT2IHNfMK6tdNJ/rihz1J4x6Vqafdm4&#10;njWP7yjg9hWfOy+SB9JS+KNOEP2W22KrcEdK1fDVv5ky3ARlVTxnvXn/AID0nc0Ut4vmEYIB5x9a&#10;9dsNv2ddqBBjGB2rSMrmcopbFkUNSikNbGZ5p8VPIO92weO/rXlmjxhvMjZWwCcjOa9L+Jsnl3Lr&#10;wQc9BkH2xXm1pcRrOzLhA3b0PpXg4tvmZ20I7M07mzhNv+7bBC965KWEXEixlhlWI+ldhYSec0sJ&#10;TOR8ufWuVlhMGqu6L5jLJgk+lYU6iSN5rYx/Evhu8uIhtmYR9lA6msC08OXQ+a4gcKuVJNenvJd3&#10;LqrwgYGQe5qjrOrlYTbG3X5FxuHXmrVabVrGUoRve5lyalYaNpaL5gDFfu4rzDVri2vtSWNW/etI&#10;ApHWtbxWzXg/dsQ3b1rL0jw3eHxHZ3MwKxbw31q6UOX3mzGvNyajY17Pw1eR6mpmlUqwB6ferrbG&#10;1SzQquQx61d8QWbeTEY2O/GRgdKbZ+Y0Gdodscr3qlPmLjHluE67kBjchu4zwaqR/ZomaSfC4H61&#10;ZAmhKyGH5emBVtbGwvo9sysmCOhwa0dkikV7C4DMTErspPQnpW7bRtNGBypPTnpVG1htbU7Ey4A4&#10;zWpb3BU/dCjrWd9dC79yA6PNIfMW6O8dATx9MVYhhmTAJG8elRXF3Isu6Nf1qH7XcF1ZlA9RVc1w&#10;0G6nZxuHMrMXPIPpXJ6za31uVkijbGeCK6iW/laUxui/KOueaYtx5rmJtqxgZy3Squ0ZSp31Rz+l&#10;XEzoq3bcgdcVQ8R7pG+4OOhHpWvrUKurSQNjr04APpWHbw6i025ZAFGcl8FT+FUpa3FJXVmc9Pc/&#10;ZmA2sM+gprR2+oL5xlx2Ix901NrXyblmxu69Kq6e1qtuSWxnoAaqO5Fm9DYstohEJcEAYGTV6EpA&#10;S7zIjr0OeK5bS9F1DUdTaf7UywqOPmxW02jiOIC4uHfH92iqrMum79DbtL77Q7wvIRxz83UVs6Ml&#10;lAQqsnLdWPOa5uxtbXy0K7gB3PXitKUW8aq9v261i30NttTsZY4yu6MKeOe+afayBkKhdpX9a53S&#10;da2DbJk8elXm1iOOVZAoKnGSPX3qUmVpujUZk37ScnFRzmCM5ZZCewHeo7i9jeESwwq8n06VjX+s&#10;zxoygLu6EFauKe5DL93Zzah+6ivYLYerk5ArJ8nR7OY2l1dLdSZzvzyKy5vEMTl1kmEa8jcTjBrl&#10;jqEt9fyxRuW2gkP03VvD3naxhKyPTdTk0HSbIyWVwJ7h1++Og+lci+v30z7A5VWOOG7VzzCQN+9Z&#10;sE9DyKuGA+RvR8HHFOdm7MzUXe5uCaO4/wBcuxhxxUF0ksJDQyCUejdq5y0vbn7SIZZCRn6mupLG&#10;O3aXyuFHfvWMoe9oU2nG6HaVC8+9jsDY5xxircM8luwVkyucD1ridR1a6Wf/AEWVos9MdDW1pt7/&#10;AKKJLqbLn+ddF3GJCfMdvb3+Y0j8rLMOD6VBqHmNBIzccZGK46TxFLCWMYA44JqC88VM9sVkkI45&#10;Oayjd7ikkzH8SSRT3rASAluxpdOePTwpkcFMcDdXKeItRs3nMkcpZ8kd6i0oz6m6xTSsifw56V1R&#10;i2tBUE16nqdpr9rdQJGhIZTgnNbkE0cyqirukPeuT06003TbOMw25kuCMOzNkbu+K3NNmlVA+33x&#10;WU6Ki7nYpOWhufY22jrnHTPFYOsabes+5YnIz19K6O1uWaMM2N3b0qC5lnYfPwPpUt9EglC/U5G5&#10;tLpIgWBIzz7VPYLM22PBJPXFbElwmWUEFSO4rHutRazfdtHXjinZ2Emk9zoLeRbO0JuG6A5yeKz4&#10;bB9TMk0bNtPTPRfaufuNYm1S4SGOL5M85NekeGGiSxWMxgEj071a92NwSVSXoeW+JPBuovOXKt5Z&#10;7gVz0+lmxUI2enIJ6Gvedaw9qcKTjp7V5nrGj6hdXZCqrIxPBHb2NKFS+5zzg4PQyPCdx5d4sbbn&#10;XB+UjNd4b6Nf3KOqKRjOMfka5qy0ZLEs3zJJ6Mev0NPNvNNu+bABzmoqq2qN1PRJo2dtvbyeZnL5&#10;G07uK03uxcWOW4OMcdK5LFwCFZwwHrV+C5WMeWT8p6mtYNy0M52s7EN1Nc4bcu1Mk1myyxSfxgHG&#10;CKh8S+ILGwhcyyjHtzj8KwrTWLO+hM0bEg9DjBrZrl2RjD3nY6/TFsQBCzMHbjc45xVm38L6fNcm&#10;Y/MSeTu5z7V56NQ8m5LeaxyeMnpXU+HNbYKu+YuAehPSpquTRtTjCT21Oz02G3sJxHuYDouelaF1&#10;fRx5RXyfrWVBcW90N38Q7ntUUtxbeaybwCOASOtcDjdm021GxegkV7s7CpbrnFX55haxib7g9q5q&#10;WV7eYNCy9a0byaK90/ynmwcZYg9KcYTMk/dbW5tWWqwSQ7g49+etaVjfQy9AAK81S/t7BhF5qyAH&#10;GRXQ6Nq1sYg0TKQ3qelOdJ7m1NqSO0uYYLgc7Scdajtpltz5R6Z9ao2d7uAyuc9CKbdM7kvt2+ne&#10;sVFrRik0nc6JWG0MCCKx9ajiu0K5Abrn3qCG+MdozSOQAOSaw4NXMkzA/Og6etNNg7S0POm1C/8A&#10;FWV1B3eWZt29hg9a6Xw3oa+HNRjNmpKXNuyuccYHTj+tR6NYqsccqRhAB0xyK2bG6aPVLP7VucBW&#10;WTjselelSZ5sk5ay1PJvHmqx/b53i35BKvkY/SuU0kXF6XYg7VGcAdRXa/E/R1XxHJqSOJLSZiyq&#10;3VfWq2n2srzQSWliJE+6xQ4wO1dVZ7cprWeth2gazJpdm8Sh9mMce/rWi3iKUWsccIZNw/eSEgfl&#10;TLuzFndOtxbbNihyvqPSqM8araBnjVBJhkB7VyuWpKp6WPUbH+z/ABR4Cjt4XVprYnc+7kH2NcfB&#10;FJarJp80jAl8AqedtV/C+rjRBJ5LFopx88Y7nHpUtjcSajrS+YixKX7n3pud42Zm2407PdFvVorq&#10;C5jt1lXy0AZB6isi4SSDxBArKwhdxuC/3T6112tfZZNUtdp37AynI6kjis7WJYvtEUgjUSRDlj39&#10;Kz5tDZaqz7HY6HDZ2msw2kEb7JB8pY5BJ7VrmbXtMu2htrFDYp9+RP8AWP75NcXo1xeX+qx3kZI8&#10;ohlbpg+oq9qPxA16zv7iwmtkuSRiNehbjrW1GbS94xstbbF7WL601h5LS5tSmU5aU5Jrm1stQgeM&#10;2gZoYchGk+YY9K1vG+pW0OjafdRK32yWMG4CLnYT0+lUINQmt7FTt3A4JOePetZ1Fbc1+JLzJZdJ&#10;XVLMy28hW7BzyOM+mBVDQNL1NfFMTXysI1Xkk8ZFXdJ1T7DqaTNIPs0zDIC5/Gt3WtWhMy/ZgSSv&#10;WsJ1FbQcafO+VmT4inkTUPt4jO9ZNr59KwPEatqOpGeKJVWVATjrnvmumv0gmtEkZ/3rD5/THrWE&#10;LS4j1DaOYiPlPTFYutZeZ1TSSKVra7ISZcrInR/7w+lVbee4huGwGCZ4NdbcaTcRxLIYHYH0XNIu&#10;mLgwurZb0HQ1Lre7dmfLGyKWn6lZaxZvpeoxRsRna+35s46UzRPDsmjNMYJdgfnA6HjrWtpfg7zr&#10;rzI96yryoHetHUtL1OCWHdGxVRtcD09amOIT0Jjab97oZOirNM09sOS7BgMYAx/Wuc8X+E9Su9Rj&#10;2wvjPDDuCe9dtp0rWtwyRxgEE5JHNXmvpnkxGxznP0rleJcZ6ItytFxbMDw/4T/s+JWaVo5SMlT6&#10;11UVq4gT5stjmh5N6cjJHOaswxrIobaSw7D1rLm5ncyUFFWGvJJZFY+GJ6kHFT2N5cLIfMJ2H3qP&#10;7K18HO77vQnggimpbTWqnzvmB75zSlCwO/Q31t4Lq3+cDOcisTX9PukYTRDEa9auWLIqDyZOBz16&#10;VfN5mM78Y/iz0xWcZtM0i7o4+41qxkT7HNMN57Hgmp572F7YPHuKqMEAVY1DwvpuqXBvIfknA6Dp&#10;WdpNhJb6hJa3I2x9u+fpXTeL1iXztGhpN47N+4cYJ5UnNL4usJm2XEaAjHzYFaGnaVbxSmaI1NqC&#10;mWZo2ZtqrnHrRCpadyoap3PPzEGfypkBB656isy+tvs7bBkoOfYCui1Ce1VHMn3xkLgc1nmKG60y&#10;WYTqJE4MbfxA+lekp6GXI0zjtUhtpLeaM26tlTkr1NeR6jH9kuyjLjk8e1e7WVqkJJcB1PGCe1ef&#10;/Erw2FvBc2zqVbrjGa6qTvoJxcoszfCl/HHCw3ENngD6V3FjrkZt0iZdu0ccV5RpUj2d5suVIKnB&#10;DDpXU296rMrYCxt0YHJzXHWpanLB2Z6JFrMn2bCSBSfu571p+HL9fnM8mCxyQTXHeGlZ7SRZMSIp&#10;4zWtp8ZF1I3lhFXBXn1rlcVaxrdtXPR3AnthJD8+Oy1Dp8k0nmoY2OGqhpepIyLCmdx4xVtJpYbu&#10;MrH8hOCR2qEzVvTQ1oPMDeUVOfX2qvqUbm4QkjHTcKued5eY3jPmfe9B7VC+64hHykMDTK6EzRyQ&#10;2Tyws0gxz9Pasi50x76BZFR3j784YfhWrZSFW2lj2G09KNQV4/8AVFk3YwQeKSEtrFS1sU02MeRD&#10;sXOTgZ/Ot+zn3Wq5K8DgDtWLplzeqxS68tlPHSrV3C8ds00HUds0NBC3Q0rW5kVstkgd65X4o6HB&#10;e6fJfRx/vEXJAFblhdmWFAyYYirzr5yFHVXXHIYcVjzuM7lKVj5h03U55NV+x31qfszNtZTx/k10&#10;91po0uySaymHzvkZ6qPSu98TaDpt7qPmQW4tWgHJK8Sn1z2rAuNLdlaOE7lzggmvYjK6TRio6u4y&#10;HT0vIYfPm8wDlWY4wa2NO8VR6bdw6TZ6eJHkxHNI4wpHsP61wGtW2sWLbPn2seGRuCPSpLXUrzUN&#10;JmijJGo2Y8xZgvIAH3a0V9iJRS9T1+LVoYNX+xy3RtyBuQOPvj0FJ4wvrLVNK2mAFs8bh933rzew&#10;16TxFp8F7c/8fduAso74A61t2erQwRwyeaZYp28vY6ggH2pxtESqFZvD8aPb6kt1K2BhstxjPap4&#10;W+y667x3LIxxJHIcAqe/Nal9azTwm1mtJltnXKyQkDaPX61i+JPsmm2ttHIu+5T5Ubr58Z759QeK&#10;VSmpom2uh0T6pplxoUqatLiZctv2liB24H9Kyzb2xtlltiJoXXh4yePfHWqtjb3mrIscOmyEADHH&#10;OfStLw3Y3EGr/Y7+3FuhbCzI2eT/AHhWGHo8lynUdhumwzSXqRxqQByufWt+XTrnVll0+TajoNwE&#10;g+97D3qe4sbax1TbdWcs0kXLNasNyr2bbnmrGv6RdwX8F9a388huIxJHCxOCo/rXWoiTtLQ8w8S+&#10;GNRju9y28hJ+UgqTXNaN4W1SPVnhntfMVW3ISvavcnWTU7RVvZZFlzhGDc/Q+tch4mk1K2tprW3j&#10;fzEycMMsRQkmXJcxZ8OWFs10sNxaLE6f6zJyOK37jUtBsb6MXNxawzEgIrEcfWvM/DV9dTX4WdXS&#10;6H3SznA9zVzxF4dttRJurxpBcZBOO2OmKy5lB2CMXNaI9K1qbTtUmjaMp9rCjy3jOAPTpVfVJVFo&#10;oeJirL8zEfdPvXC+H7W80+S3aGVplibJJPNdR4h8QQXFnKnkuLhTtmymFx6//XrSNS5Ki09dDMg0&#10;+a4S4hijLKSXt5EbuO2DWVfNJbxQ3EskiNFJljyMn0IqfTIJpruCSzvQsauDw+QPwq34s0zUYb1z&#10;C4mtJT86sOQfUfjWdWKaKhLcoz3EetQMu3Y/3kwuGH/1qxoLa6tpTM7ApnaJVP3T6H0rYeSFIlVf&#10;3UyHGOhB9K0fDtjb3Md1PfTLDGylSGH3m7ZFeZKPM7M6FLZdTwvxzJf3uozJcXMpRGyqu2VIrmxq&#10;c9sY/J270Pf0r0Xx1pkNvLtjAMRyvrj8e4rzW/szbzMdwKfw16VOnHlsYzvfU7Hwj42u7XVo2lTE&#10;Mg2s3dD2Nemz3U2oW8b/AGxAzfeC8bh9O9eBWl4sMiFVJCnn3rq7DxBLCAzMfL7AHlfpWNWhbWIR&#10;k7ntGiXdppkbwvJ5gHKkt932qHxN4g0+TTvPs5szKQrA9etedWOrm4tZZreUucfOKzr3Wh5axLE6&#10;yPyrMOMVzqk29TZTSR6V4b1OHU4poZ5lZm+Uq3etCx0J7ORp7bUpXJyRAZMgD2ryLSdVK3oIXBXk&#10;7T2rqovE7QESxM7AH+I0+RxYk4v4j0KLULFbfZcKiTdSe+aqt4ihWVUj3FWO0k9q4efU7eWVdSMp&#10;yzfPGDzWvC6XoSSFVCrzxUyLSR01tNp1nqZjWMK8oyT1znvXTWjQTQmEyKsg+774964dHs9QRRgL&#10;NF78g1v6BcCZh5ikKvAbPpWDTvcadjq4I4yFEsfP9akms0YHZlR7dqz0u380eSRt/iyP5VopMCok&#10;5yRzmlcq9zMvodSt3V7IiTHBBPOP61ly+JoRqkdlMJfN4yCMAZ75NdUsiRvvjZQD1yMYNNvdP06/&#10;O65tYZHxjdtwapOPUGpW0ILO6Z5v3anYScVfdEuEKSoJFxyrDIrOsbIWMjxwtIYz03HOPxqzK9za&#10;5O3zN38qwklfQqOq1MzW9Dsb63K+SIwo4CqMV5d4j8OLZ3ZlhhhZAfnVh78EV7NbyCaN0ddrMK5X&#10;xJorOszMC4C9q0hNkOlFnL+DLnT9Nlkmuoiq8kbB0PsKq3uu3mt+NftC+WlhIojV88Y6Ec9KTR7F&#10;7hJvNQBDleTxVB7ZIpzp6hWVe+e5Nd9Oo4RsYzpp/CSazZ+F7PWTEjTSSMpbzEG6MH05qz4c1Wz0&#10;uWS2mt87jtZFOOT6VS1GwXT18xysoC8bTkD2rJsCs18tw+4o3GMcisnUcnzITjys7GK8gk86L7Gy&#10;MeYZN3f39RWto1z9nH7wEFlwQB1Fc7FPbzOtrLMkRUZQnjNX31K3gjVpT88fAHdvpXSm7EOOpPr9&#10;5OtjayssRZXYMh9M8Y/Cq+vXjx2tvFa4wV3SMOn0qi5kvpBcuhFumXDN6d6pS3sjOYI3G0N8rAdq&#10;U6kkiUkmdX4NhtkvwjsVRlLH3Yjqa6i7EIg+1BVXBxnHJFec2k091KsLuUx8vHeupha++xLJI0Ig&#10;UAKd3zGiEr7l27FDxb4lgs0U7irtxtYYzWNYJ9ivGbdGonxI6n3HTFN8UaF/wkGoxtPKP9HG5U37&#10;Rx0Jrn5nW3nmR5GuJcAeY8gIHtVqmrO4vaPm1R2dr4gtd5s2uzAAcAKcg1U1a4vYkaWx1ASoMnY8&#10;ZyPoa5JJbaImPySCTnOe9dp4YmN9beXIqxr0BbgE1wWcZaI25r9Sz4M+1PAt1NG77z8zYyCDXe6T&#10;CrTF5EAXI25FcRbas1izQuvyoeAnT68V09trLReRJLiRHTqTkmuicdLkxn0ZvajbxttROC3YdDVv&#10;TmhslGPlPcE07TxALT7TMyK5HALDpWTeQz3l8DA5WP09a8+dpPQ6Ys6mD7NdKSVjkA6jvVa/0PR7&#10;stI1mscpGN6k/wAqyo7gaeUWIFjjDDvWobzzYQ0eCRyRWVynFMym8NSJC8ELCSBjuA6EH2NSW8Mu&#10;n7bedZDkfK307Vr2l0pXdtwR1FXJWjmjGVBH8qd31JUbHOyEsEctt5/SoLpf3w8se5x2rZv9PW4Q&#10;BZGUg9qx9Ts72KNmSJ5CvdehFJTQDEaJ0zIeRXKeMrizRXYRqV2/fc7efam6xrRtcqzNG+CCB1rz&#10;7xFqM1/OZZczFRhVY8D8K1hHUbs0ULy9E0zbH+XPpVi3bdGC3A96wTJlyVAFaFm5KhSxNexS0SRz&#10;TWproeM7gKdHGpcFmqGNh0brVmNMuODXQ4owehZtrQzyhI49x9hk12XgzTI4b4F083A5PQA+nvWP&#10;4ehk3DZGyljgNn9K7rQbNYpYjcSMWkfah96wlAuMj07wzgPCBtR8fw/xGu3s2ynTB71yXhe1CiOK&#10;T5ZSSRntXV2sTDBLZIPPvRFBIuCkagUkmNpz0xzWz2MzyT4nSXUV03lxb055A7V5fDJ5s7sqkMp6&#10;AYwa9T8ZXKteSLztzgc1xWoLBbo0qKoZjzjrmvBxC5pHRByWxDY6zGjLHJbyZHDOqVDFNbzXsjOo&#10;CuSc4xzUMmqQ2+HeMqw4JxzisgahDeLMlsjFwcqPT6Vg6dkaqrJNXZ2MOowB1ijxKx6Ad6razpdh&#10;dxvcSAQSEdTwK4ZNQ1Gwm+aJ1OchgOgrUmuJNYsd/wBoYOOq9KpNov2ikjlNUXT9Ovyu7e6kkZOf&#10;yq9Z+I7Z8O0RbYPlVV71zHjW1WF1k+Z29M81maTdrJIkaq8bYzgmuqMVNXME/e5T2iy1NNRtFLJs&#10;B5XcORWbff6FcbgclgWHvWf4bnaRVRQQcgYPrXUrBbzFElwcGudyUWbtaHNjVJWZoyjbD/eXoas2&#10;7SEdwK6mbS7Fx/q0DY64qrbWNurlHUZHTHp6VSmmtDG7vqZaMVl3EE5HOBTnvdrjdkxew5FbksME&#10;cYjGCv0qpcafbXELIvyE9D2qk77lKRVury18qNo2yTTrbZKepQg1nPot7EjMzhkUk5HTFT6fb4AI&#10;lIPTB5FVaxanqWLqxLrvVgoP8Xeov7KhlTBuGJHOOxrSkjcQDcdyDnAFK3krAHxt9MikpCbVzl7/&#10;AEZfMCmaVVP8OeMjvVqXR5o9OVrcmQkfMT2roLZrWVtsg+Y4wKuhVhXaVBjPQ+1KU+gjzW/8NNdw&#10;eY+RIucj1Fc7c+HFiQbpdq56Y5r12/gh+zswHyn9K4u+it57wx+aAc8HPWnCciZpWOf0r/QwY0kw&#10;MfxGppJbhsquGJ7eoqTWtFjJ8xW2gA5xVHSpo0c20rMWUYDVSs9S4vSzLUZYKg5Vc8itS3+z42yS&#10;Kh7Eng1lvcC2n8tkLKwypx1FJNN5ylljwc8DNW1cLnRxiPaSGUg0LG0kTlGUDPOaydLaZcvIPlHU&#10;eoqHUNZKSfZ7LHmtkYPSo5XcptWNy81ZbWzwWCsg59K5ybXZpmMjHOe+BVm0hkjiEl0FklPOOoqs&#10;un/a2eUpsbP3BwPrWiaW5L5jmNaVp5jN5TbT3HSk0Dck5+Urxjd6VqX0FwB5UaEpnHPrVSHT9QiS&#10;R0Xkjp3raFRGFrO9i5dTRR43Sg4HPtWloqpehYom3JyfrWHo1mZLndqkJA7ZPWu8063tYVXyIQmR&#10;2GKidupUE3qZh0KKGbzhGeOqk9/rVPXtdt4IDa+WyOBgnFdq8UckJjmAUEfezXmHjWLfOywfOc8E&#10;dce9FOSJqXS5UY7z+bcfu2Ehzniujtbdfs6eYcuRXOWVq1qA/c9RW/ZXgW1O/wC9jpVTqdEOFFJa&#10;nO+I7uO1k8oMFb36Vx2o6xOJCN2e3Xiug8U7bidnbOQetcpqlqiAsJgzHoK1pJWOcksWNw5LV0uk&#10;SQwgKzDJIwDXMWCyW8OZOCfSrdnKzS+YDjkd+9dFjWEkmelQRXHlo0TAoOoPIrf0rVLVE8mQ7JQc&#10;c9CPrXFQeIHh0oQsAZDwKqWF5MymSckHOQM9qxUZPc3lOMX7p6BeeIrWOYRxyCM+pOKgm8QSTMFk&#10;kRV6D5utcBqU0VwGbdlj61N4Yihe4zLJkcjHXIrZUkzCNSTdj0EXQaA7VXLDIOaxtQ0+6c/aprhm&#10;jPbsa39LtbdogCvGPXpWzcW1tNYNEyL90gH1odNJDlc4/SrqztTseEAHB3V1Gl6xbowxIuOPlzXF&#10;arZfZZTtY7c8AHn6U/TGVSu7AYdTWUqdyqVW56fDq1rKMZBGe9Pmmsjl9gY+ua4kS+WQwbqOOe9X&#10;bWSaSP5mPX/JrL2Zr7RdS5r1vPJbM1tH24OK5exe9yY2JQ55z3rtJ7qWOxKlgVxggHH+TXIGRmum&#10;l2sELZHc1zyTuRZc+4zU5DFGMfezzWDdalNGh+bkcdORW9rFx+6CqgYmuavGZ4PMWI784IrehJsx&#10;qvVpHGa6VuLjzLh3fk4FQWN15KssL7V9MVr6tpFw0LvtKk9B6VzUitbkox5HWu9GEZW0H6ncSPIC&#10;G/Kr/hrUri2cMJicH7jDIrPhVZsL09zWjaWP7wFD8o6mlOKaNabcZaHe6TrUk8JPl7T6qa1NHkWa&#10;dvMXJJzyc1zeiX1np8Sqy73J+au48ONZXKF3hTDdAOtcMotP3UdVuZ3uZHiaSN08m3dN/YAkfgaq&#10;+GNNvIkeXUmnUHgbGyAPwrY1Gy0231BZ2Q7c9Ce9dTYSabLZJCihhjtwc0+aUImUYXvI5SXwst9m&#10;S2uZFJHVjk0uleHb7T59rTMwz1zkV3ej2NvBvaI4BOQOtZ+v3U1g/m+WCvc44rmlXnexXslFqWxr&#10;6RGYbYK2CccmtCNI5fp6Vg6Dqi3kW7bhT2Brbt5IvNGxuM1zS5rm7jc4/wCJVxe2mnMLeNgCMHaK&#10;4rwa90XMsl04diCQx6V674ngW6094jGrjHQjPFeUapatpgeRYyEOenY10UJXjZnGr06jcnobulu7&#10;TJtYgOM4B5H1rZnvI9PSSRIFluGTarMenvWPpl1b2bF3TdIFyh9KzNTvJ9S1OLyz5YXJUA9R3Fen&#10;FozUbXbM/WbB5CLq8Cm13FpA3OM9cVS03VvsN75OnS7bOU7SdnOPr/St/V0nkt4rNwSr8AHpWRa6&#10;bHp1yfOUEYwBmtJ2ktCJJyV1uL40treONHgaQgnOSfvL/jXLXV5PNDHGyqUi6Y613VtfabqsJ0mR&#10;VEi52Ox7GuN8T6ZNpF0YkjYqOg9fx71Lp80dNzeMvdKCXrQvDeeSco3zA9h/WuxtmgluY7mHesc0&#10;YdjnowrkN628atOQqkZO6pNK1zyZdy5eDkAH0rL2bSMXG7udha3i/wBsPDJu8wqGVgfl9iKtXli5&#10;lWaRxtxwB3+tYmi3UUlq8ko2SCQKh68GugFjd3JhMswEI/gUnFZWVyZS1aLukTpdA2MEewdS445H&#10;arkvh63vL2G5LNJIjBWPas3QbqPS9Td5MMjHjjoa6qyuI9zywHapywA71nKUloZ3teLLXiDTIQ8I&#10;aFWDQiNvVh71jyaOkUZtmV2QKcEDoK6XRc6q+XZSqdRnpV+S0hkt2jjkDlT97PWqUnKJrCpsux5t&#10;dwIsKQlAPLyR61TS4j3nzpNqpyM+ldfqWlRszOvL9wa5drJJGn8+PAGcewqJ1LbnXTcXqipousW0&#10;ssmd7qrYDAZFdRa3ds0yFlAQdWIrhBcwaeJIEjAbPy9hmq174kVdPdHkIPTd+NSoe0Zc76nrkuuW&#10;hhSKOXBzgHqDUttbh5RIyg7hkZ/pXm/hedtQ0/zkAIHfOK6bRtRuXu0t5JDgHAyelZT933TNS5lf&#10;oeh6U8EEofoRw1aV79mvFJbHIxx1NchGZvtpikb7y5BB4xVya6QAKJmR1+981c6jZ3RrBa6BH4fx&#10;fsysuwnOSKjufD01nOZI2DA45zS2mpSLLI8cm8A4IJ61sC9FzD5MxA3LjIPT3FNxfNqS6cZXKH9n&#10;yLDu+X5h3qFGWxO2XC88elXIJ41It5ZCR2NZ3iS3jVFEj5ibnOelUqeo+RWLSXPyG4iX7/BJos/O&#10;uQTN24wRgfWs6xuY2hWOJg0fQjHStC3bbAWG4464pNIwb2uLbQqk0gVh1/Wq/iSSSK1WWL5kICuP&#10;T3pLW3niuwVVtjHJznAqbVrGZbMohEm85x+NRy2ZpTauyrpt0Ug/edCAQw4qvcNDfTSSQzYkiYEj&#10;d1FZ15LcWduYWhO7BZTnsOtcZo+o3F1qUU5dstIQVDYBGf51vTpt3kVJqMLnqGm6gIsqzg+vetoy&#10;LNamdQSQO3WuJkeOGYzjcqk9M1u6dPKk6JI2FfHfrSlHW5SsjlL82oe4jkb95I2QBwSfWsyIOnVT&#10;15rtvFfhe3nBvoZTFKBnjpXJxNFEzfam27Rya7qU+ZGdS97Gdr2wBYom3Bxnjgk15H4xurlL1oPt&#10;UzIBgBjyOfWvX4orLUL+Kd5gERuCGrnPiL4Zt3n+0RqAXG4ccc12Umr2E22mkeOrK3mZkZm+pzWr&#10;DcBoQi5DA5xTdR0maBiAhP8AKqardW6h41IHrirnG5yNHonhf+076zZIJRAoG1nHeu+0bRobO0RJ&#10;pZJnYDdvbv7V5J4SvriGQN57LGeCueteq6DqP9pIhyBj0/rXl1ouLHGfRnQ2Gn2sjkqzKQRwK3LW&#10;NI8pIQcjjIrlNO+0W9+ZBIWTP+TXRW915zbWyMdM1zW7m/MjUls0mhRmZ2x0OcY+lFpCYgFlmY46&#10;FqpwSTfaOJTsPVe1XkdCdpOfxp8zHe5BqKNZzidMuPY8AVDcaj9o8grwpIA+taUu1l2nH0NUksYI&#10;kKbdq53Lz0NUpJj1NQ2kbKpyAdtPS3xEFZgR61nXl21rbq29iqjljVi0uhc2yTIT6Gm3cpK2hcW0&#10;TenlrgkYIqRmMMhDAgdvenWrr5WdwYg0+88uW2M245XtWDSZS1K9zBDNbPsjRnI6HpXE3kMsMLCW&#10;M7icPxXa2rq0W5WBAPNcH8SdauNIvYmjhLRTZDHHQ1vhajjKwmla/YzLGOX+0lt76Nbq0Z/k3jpn&#10;t+NW9Os9Gj1+5tUsfs0oGCCc7lNZenNeXbCZZsSD5gM8EeldpIlpNewancwhmMaozAcjHWvUjLU5&#10;3d7Hns/hubQ/E3m2U+bKfI8sjkAnoatWkUlnr13a3EG+2LBoXI4VsckV1Ufha+1jxPNJb3imPh41&#10;JxlfpVjxEgkgu7OBIftqoUVh2YelXK0iOS8n2NSxmg1DQ7ae3YsoYodvQ/Ws3xRYxyaXaJ5e/ZOT&#10;n0B6/rVf4Ji+fSr/AEu+hdJY2JQN3966LUWhm0SeGPaZoJV3AdT1rnU5RlYKcuZGVZRTaZaLetKR&#10;HBjzFBwCmetZ99PC8iapp98rF2w3GQR2zV7UJLhrJo0WPDjayt/dPWrbWVlZ+HRGAgQqEIx0Pb8q&#10;2pyuirdCrpzWupXaX2qxNJcwyKVkjJU4xitbx3qllcXlppsM8luFgzDOW2srHrtParfhbT7KawZF&#10;ZZpADweCDXO+IbeO6by7tQhiO5O2z1H5VdOabaFGDXvHIacPFa68pvXludPSTIu1HyuPRsd69GvJ&#10;7XV4Yy8YWVeFk6Vy9o9xGHbTboyRE7ZIeTsOOhHT8aLG4uLGf7Q9wJ0/jJXDAemOlVfUSTT5hute&#10;E5oJZL/zFLKM+Yo5auXN3eQszXkjs7cDIPA9q9T0zWbTUIxHIylCASuPvj2z1qh4s0zQ5QhjhaNZ&#10;R8uw4CmonBSVzalUVzkdAutySq6DHr6VHfXkdrandeAvngsPvDuKuXGlSmIR2AymcF+mBVHxtY6X&#10;pOiwS6vi4mJ4VDh2H0rCF72Ldma/w6n0uVpJIvLZJnyCBkKe+a7S+tbGa0k8y4GCcs2eleW/DzUv&#10;DvlyXmniWJWcr82Rg+pFdVqNxLI0cMbbl+8HQ9fritddUznh1ZPc2emMpkjt4p2B4Zhyp9frTTaW&#10;0sHlSRYHbA70271C1WIBkG9vvFBjJqJtVAhWNYt+cAEnGB71hy2NuZGRrvhW01IfMCABjI7mvIvi&#10;F4ZfTCfLUyREjBxytfRdrptwln9puCDFLzGyjj6fWsfxRo9jqFq0k0alhwwH8Qq6dQfLdHyYE2Tb&#10;WHet7R7MTvjdmM8/Su68WeAbcwtNpyMXHJAPWuLtrLVNNlbFu5XoQVPP41s/eXumEk4vUm064j06&#10;5ubd3C8/KxPB9M1g3mry3l184QMhwpXjNM1BZmvJHckgnpWe0e1t1EaaKubFhO0cyzNNllbJXuRX&#10;caILLVpWjs3Ygrl1b+E+1eXmTkFmOa3vDN9LYzrNGzIc8Y9azq09LoIux6RcaDLbSxNCpkVuobkZ&#10;q+9+mmyxwpAc7RkEcc96j0bW7y4sN11GrsD1UYBFaYjguNRtL52UxhgGA/lXnyv1Nlorok0q3mmu&#10;RcRr9/nA712ukxJCqllKqeWwM0kdvarvn09Bs6KuP5VY0u4VJ9sgcE8hcHism2aLQuNbtGolBLR5&#10;4I96uQuzIdoDY6e9NivYo4GgIyHyPbFZjO63gVS2M8EHgCo5kzS3U2Et/MVpNz9eQf5Ukcjxgryc&#10;dKZa3k1vLtmyUOMNj+dWJkh2llbk1k3YaF+0J5e7dhh1FNa6jkRhuOR1qs3lFSgcFj270wxols4Z&#10;vmweabGizHcFfmVhuHHNStOrR/ORubKkHtWRZzo8RaRslOmRg4qRJhIobOQDzmpQGDNYva39xtKq&#10;M8LjIINUbzR4YZftUQ5k6jqa0Z9Wh+3S/aDHGgbGSdtZeq6/abzaWqllYj5hnFbznKMTG61KNxCm&#10;7/SI2MXoe/0rkbhfsd3L5nyKDmMEdvrXolvbR3lvtRQyk7sg8g/Sua8W6VJMRDEu5hyD3Aq6E29z&#10;Oeu5hJJLqUyMOoGN2BkUs/2iGUoQzlumec/Sl8Pwtb5k3MxOQVAzmuzg0eRbCHWdRhENm7eWJGGS&#10;vvj0r0o7GEmczdXjaXotta4eX7TIGdQcbPXr2otreZJHm8tkRyNqk5NddF4Bu9Y1uK9SdXsw20qF&#10;IyO3Ws3Uo7izuTZ3ClfKkaMkjnAPFTKFkODcvQdpdrFHO7eYSzIcHHPStj7NFcxwRmRkwMEKfvfU&#10;d65qK5kkvmjhLbFU72HGD2xW3oN4tqFjuuZPvI/UA04JDe4anpr+ZmQxrEByuMZrjPF+hxpGlxay&#10;MsX3mCnJFdN401K9kiX7HbK8RGZHZsACuS1LxAsdoI2MY3DaQOamcrbAop7iWV7pD2zLdLG80YAV&#10;0bqK2rDxNpkejMFmRGjJ/iGTXk2pTW8d1LNZKYyw+b61Rtpt0TSSFi2T9KOXmQ1Kx7R4d8R6deam&#10;jLlo2BBJ7H1xXUR6hZ3byr5qRC3XcoJwa8AsPEcdriOKzj3A/wCsDEH8a7bRde0nVdpvAIcKBKnf&#10;HqPaqdG+lxqWmp6z4fiutXeNobgXEaHcGY4zjtXWHWoUi8gR+TMhwy4zj3z6V4tofiLS9L1VTp+o&#10;uoyFUc8D2r1bSP7P1uwXUFuVkd+GA4/DiuCvR5NjWk3cna7a6Jlx904dh0rTt5IkgQpIH3dCDnNQ&#10;xQpboERNqMMYFVbHS5rPUjM6M0bdMdP/AK1cmp0SbTNtZHRS5bAx+FFvqJC7WGQDj6VdSFJLcZCk&#10;HpVSS3hQsOQMUPVCbZaF0roGThqr3k8ixZaQqCMHA61A8bW8YkAYxkdVFF7Ki2e/cScccdKz5Qsc&#10;R4ss4XfOSzDlSByc9ya888QJb2oded3+ycke9ei6+7fZnmk8uKPH33PDewHU15L4hv1d3CNlQcEg&#10;cGuqgrsOhjLJ87+meKv6dKWJ3YGO1YltJmb5untWnaMAdy9a9OOhjI6CDMm04xmteGS3QxQxKHPG&#10;52PINYthOpfb1ZiMe1adpJB5vzKXGeR0z7ZrojK6OeS1PQtGt7SOIXLQ+bPtwhz8q+9bGjeZLfQ3&#10;Dysm07YtoyBnqa4uy1KadybhCIQPlRDgY7fX0r0LT2uWtre1jZbcyoHk2YJC+h9qTWgI9D8EXjTR&#10;vNdMciQiJiOo6V3EBwcdc815z4Ykd74bvmiwFCf3cV6TAq+WuM9O9TFalS2JBTLltkLueyk1JVfU&#10;G22shxnjFaS2Mzx3xlGl3cO4kKqD24IrkJbZ+YyRN6E9q6PxP5iahMqptIb65rn5obncZEB5rxqj&#10;szoT0MnUtJkuOSW80D5V7EVRsND1C1uPPhaN2XqDxxXQNdTwx/vlUY6EjFWbS8tpsKj/ADHoPWo3&#10;Q+RN3TMhvtUzCO6hUrnjKcr680TaTtjYW5xI3p0roIniyyzKDzViS3UYZF+WsWiuh5JrelmAMs7H&#10;zmBxnua5O9t2tIFlUJ5gPIBBFeu+OLCN7Iz7SXAOAOteG6/JcIkisWTceO2K1o3vYxb5TuPCOqzM&#10;vzMEZuMY6+1dbZahKbjDRlR3yK8Y8I3L7jvZi4bhs8L74rvYJ75SH84EdwTkUqtFKRum3FM9GtdQ&#10;Q5ZjuGO3NNtLyCRi3K89GGPzrlbS8kiZSXK7h8wx1rSNyrQ7jgFupHrWNmgTRuXN0jH5OQOp7VH9&#10;r6bcnNcz/ahtiVLF16Lmrmm3UNyQsayLk/MCK1UroSs9TpWumjtmOVI25Oe9cw2pQLelPOSMnoN2&#10;DXVRRJ5ChowynsRSLotizFls4xu9s/zqfaLZkT5inbXsboF8xWJ6gHmrlxCkkYG7A70PpVtCNwQD&#10;HpxUwWPbtOMe1TzroCbehSTTeQ0LEMD3qzulU+XNwvpVhW2EbeR7VZaGO4QAj8qakm9S0mUY40MT&#10;RRksh7E81zOv6Laqv2hlYODztPX0zXVzxfYMsVLp1yKjlkW6ty32frwG9q6Yrqglax5vfapZWcAi&#10;m3M5OOnauRmv1SWW6hXaGbbhxjH4V6F4k0W1hdmMfmAnO33ryfx1cTWluYY0VVUntya1pQuEp2V2&#10;X28QmSdYmZWXGFxWlp2pbeikg+vNeQ2mpN5+XBTJ5HvXW+G9Sea4MMeZFUZzjoa0nSstBRq3O/l1&#10;ho2SJdu2Tg5HK1TWGNLo3DHpyM9jWePOWRZWt2P15rTmkjlTYilcisGuXUqLcmXrfUYpJVcZdh09&#10;K1ba4NwSWxGB6+tYun+SkqNsXJPzDpmuyg+yvHtjiXbIo6ipsnqbWbMVrZfPPmDcRzgHPHrTZLaT&#10;iXbsXsSOtaDnyr1HUKNpx9R6VLqPlzwNHHk/TtRFXdzOXwlW1t7e6ZI7iNfQFRiti202KNAqu3Xj&#10;JzWJp9tc+crOjKAeCRjit0SYKq3bvUTbTI542uT6hptw1vuicBccgiuG1rSjbyNMWG4/lmvT7CZX&#10;QIw3D371DqHh20upDIznnnFZqbixdbnjE9nJjlDmpNO0/wA+dVdTtJw2K9cHhWyeMjA9sjmsO80G&#10;S1ugbVYyqkZ7UOo2NVFfUr2vgDS7qISOoORj0zWLqvwk01p1lQKMdBn+ldrb6s1uPIeMxsBj5ugq&#10;PUNUjcqomBZuFA7UKpOPUJQpyeh5+/w0WZpI7ZRJjIHtXLax4AutNy7JINuSDjj8a+htCtVjtRKG&#10;+Y981X1mawdGtLhVkZh2GauniJ3vcU6CW258e6pf3NrqJTlSp6Veg8SKpRJF3Aegrr/ip4PxfS3t&#10;pAQmeeMcVwljaWsMm6Roy6n7rZr2KNRVInHTnJNxe50wuV1JEEVm0KkcFzx+FaOkXukaWhjuo3eX&#10;OQVPIPtXOtqLbQsfRfSs43kv2sZbLMcEkVsaN66Hq2ia5Fey5hjdB0Ge35V1dtNJLtjkdZARxuFe&#10;Z+D4LsyN8wXGOK7SaZYW+bJxjpT23La0JdS0O6mkzGvucdKyL+xltMK2d/QHsa6vTvFVhBZyfboi&#10;Cfuup7Vzuv69Z3gf7JlxnHK4rN2WxjJcuxWt5YAyJeTbnA42t90+/rW1BfIrCONgSRwa88WCYXBl&#10;Zm+Y8+lbGnXDRyq2SSDWUqb3NISvudwCbgBpGAI6DOM1WuYbiGXEQTGckEZBqTTNQt3AY7d544pN&#10;TvUYFYyM9q5ZruavTYz72WRc+ZCgI7AZrMin81zCkeHxkjH61rx3f7ho5QGOeDisvEqztcNEVTOA&#10;fUVjTm0xsWbTla0+Zf3vJz6e1eW+KLcw377UyhY9K9Yub93hKyRlgRgYFYes2UM1izJCAzeorphV&#10;m5+Rz1Ka+JHJeHdPtZ4VkdHA798GrWu2MdtbL9ncksO3HerXhrQbiWSU+aYz2HYVk+Lo7yxn8vzC&#10;/pj+ldjm72HO1loXtA8O3dwBIsgbqWOelejeGbY28aRzMpcACvKPCOr6laTFF3sjdhXSza3q8d0k&#10;q28gHOOMVjU5r2NoyjE9P1HTobiPKYLelO0m1igb5hXD2mtalPErujJ05zW5pl3qNy4VclM88dqx&#10;nzMqChe6O6DoqLgnOOOK5TxxdXEsBt7dGLMOTit2G5by1QrnA5J61S1TULJWT7S6Bu2evFc6heVw&#10;q6qyZT8Nwy2emFpI2ZyOx4rY064k2bnG32PGKbpd9bXCBosbcdB2o1jT7q6hb7HIQ3Xg80/ZuTsX&#10;ObhqVNW1swTBRKVxznPX61dvWOraFumWPaV5O3rXnl1p+qm/MV5IQA3O4HpXYTXK2Ph1khYSEKRj&#10;tVzpOCRjGSnTk5GPHap5haUnPseKqSiS0lRlwQhO0kU9JmkAHzU++he8tFjBKsrZ4/iFap83Uz0s&#10;yzJf295aiK1+e49Cv3TVL/hHry6t2mkkKSLnknhvY1Yhs301RI3y7U3BvbrXR26/a/CouI33iQ9c&#10;1ceaJELtpM87bT5LPTZdQW32ywsCQvceoz3rYTUrLVre2t76Dyy4Cxlxz9PUGrOu29xb6RMy2/2h&#10;nG3Zn9az/C2m3GrajDNqtuImt4zswMKOO/qa609Lk1Pd1Rk/EDw7HdW4ubBSRCvzbegrzOD7SIzD&#10;H77hjkYr6Dvo7DSzFGt/FJI5BkUHOBnvXHeI/DsOjeMZLuKEC3uAJFAHAzzWj96PmVNvk21M/wAC&#10;fvhbR3/7sSnaCehIr0XUlgsGEUHzxsBx/WuXa3t5LUIh2SRNvTjgZ710QCXWmwyMcyj5WNeXUTTu&#10;YUtJa9Spq+mlVQBdzMAR6/WtbR7V4rIxtJh2XAGeRWPd3EoXzVBbyRtx0yM1uabMk0TSKxyozms5&#10;TfLZl1bOS0JrXT7m3lb9+zI38KGtQyeTaCTzGRQdp571j6NeOHKTnOWwD61PrA8yYQxt8nXOaiMt&#10;bCjFXbLelX8MkssbNvZe571Q1m0heKVRJ5Jl4Vj60aHp/wBnvjcNLuQgqRjmtiWG3a4KviSAnlT2&#10;qZNXLwzfMeO3/hnUIL2eG9nICqWjOcgjPaufvtOEsojScc/wnqfwro/iFqt5Za89o8rNAMiM4wGH&#10;oDWFp/2e/Mc5kZHAztHH510pSWp31uWN11NK2v00iDaJxFnqhPerei66JtWjWO43N97g4rKg8Orr&#10;l5J/pR/d8DmrVt4Cv472NoZ9rg5BP+NTNQ1u9Tku7NRR6fZ6sJbqLzpAD6Vma7qbf2xIsZ/d9Cas&#10;6R4aubWKKS4ullfaCMdQfT6VdfS7eS3l8x0LDoTjg9q44NJ6nTTvyk1i8kcEOzG11HJPUVtiM7Ul&#10;zgoc4J4/GucS5ENtEsjAkcYFa1hqMUy/ZywIPGc1LdtQWm5slhJIPLxuPY1x3j/W5reYWRQ+ZGQS&#10;Cf1rpra3kt5wyScdgetcl47ltl1t5bqPMhTgAdR3rpoqMtyk2k2M0fVBLskQOisB94YGa7u2nC2f&#10;Cb89MVwVvdRw6THFuVY5WG0dCM9PxroNO1SG3soo5nbejgLletZVYpPQ5Nbo6y1aWe0dtudn8NQR&#10;3EzoGkHHTgdKm0q8j37nbhveiS4jiWXcoIzxgdaUIc6LjEz9a037RcIBjGMZ+vWuei8O6fZP9nEI&#10;3o5ZWHat3XNRSKzguYtzR7irgdRWXbarHLcyOY2LgbRkfrXXGm4lysT3GlLHYiaIb++DyTTmuV2W&#10;7FAsq+vXFamg6lbyQlJQCV4INSahYWN3L5wXbjkY/wA9KJU1JDgzO1bVlW1ETKxEife9DXGapbpL&#10;GWR9yPgH1rQ8RNsupLYHEZbKk9RWPK0igR7iVFVh4cqKqu2hm6dov2SZ7gTkJu5THWtPVoLi/CLH&#10;+8CIcLjJIpiSNJJ5asFYdM/xCp/7U+zKAigv79K6eXW5zxtF6HI6ppEkwRmtyV/iUDHHer/iLwbY&#10;XXhjzNOCi7jXoR972q5dapO17Bbxtl5X4UcYPrXTWWlam6PmzZFxyzHijmcWF48/c+d7uxutOl3S&#10;MRg4ZcEV6f4MeFdOR7eTO9Rux1Bqn8XvD9zY3Ed8Ig0HHmMv8OfUVH4NgitbfzhcgQMpKkdM+mKn&#10;FRvFMyqQ5Zo7aLUo7eM7gM9z6VetLp5oVmtGWXHOAeevNc217BNH5TxjJ6mtTw/JaW7eXHgbj1B4&#10;Fea4pI1c+h1auyojqoyfvYPSlhk81tyMynPcdKZHboqllkkwwGAeRn+lS6bJC0hRgokHX0PvUPa5&#10;TkrEiSkSjL5qyXXYzbgfY1He27JEJIuPfrVZGEg2SkE9s0LuCWpox+XdW2x1OCNpDVDHbvbwOtoA&#10;Ezyrf0qvvMULGMlgh5FWtPut/wDrAQp7mqbsi09rklnessgibA6dO1a0TKUZeOecetUZbWF3WRMB&#10;x6UZKN82cisZA1roWLaFY2YKcknOK534iafFqGmx5wDC2ee9b48yQllIyKr63ZC90uQMBjHINEHa&#10;SKi0tDyC9vpomjs4rdlUMMMpxxXoGkRSSWiEyF1dRlc/pXDeItKljmZwCcD5cdvpXQeDLya0tlV5&#10;GI25w3avQqVXFENe9aJ0p8O31xE0cdyYWAPlzBiDz7isLRNCu9H1wC/SVUQYDhso2e/vXVxeK9Lt&#10;4D9q8xCo58tN3/6qwdY+IFnsaG3h8/Kja0oHH+Fc31qTRtHBVKnQ1tJn+z+JxeLMojkAVl6D61PL&#10;/odzcz7Mo0hLYHX3rzS78RTyuZUEaDsB/hUv/CWX3EZUc8AqTyKmWLkdkMttqzsbJRe3lxcSMjL9&#10;1UHG3jioZ7G+u9InEszJJEQxQdGGeCK5q28USQbpvs+FJ/eMvUGr1t4mjdg0U25SMEHg+/FEMfKG&#10;6NHlaa3NbSrq8014po5mEmQee/tR471aKa2+0OpjyArleSD6iqdzdbtrKoKHncp+YfhTTZ2+oEK0&#10;0xYjkZwQfpXXSxdKTvexyTwNSlfS6Kvgmaa0juriZt2eQ3Z19R71HHeXJviWtd1ncSDa46Y/z1FT&#10;6do91obSXP2j7Rpry7vLY5MZPHFQ64JtL1lQkitpd7HuaEDo47iu6ElLVHnunKKsa/iOSOBLCxUr&#10;EQRJFcR/xAdVrr9BtbfXtKNuShlKnoOmO9cP4bTRtf0e60m6dvtNiBLCwbD7c9j7U7wzqM+ga/bx&#10;STHyjIVS4JwRnjDeuavn0uZNfaNa3dNLvZo3Y7oiVK45z6Vw3jyxi1GR75Z98nOVP+eler+MtNjv&#10;Cbi3wLhlDSnuw9a891Cxits+YpQnqCalqzujZbGL8PJ7S20wqyjbFKyyNjqD6iuvuRFcaesVg8ce&#10;SCGXpj0+tc9BpsEDNJGoVZv9YvZvesq80y/s5Hewv3SF/vRZ4Pv9aV2TCFlsdq9n9mgaHcZCQCGP&#10;9a5/UbiW1cGVT5ecErRYapdyW4LN86AKQw61c8yO7h/eKAT1HaspNM1t7p6AZoT8P47qCYPEAvDH&#10;nPbFc15pkzvkDKTyfSrttJH/AMIbNpUqureX+6Ydm7VlabFLHDulbfkDPrWMHYa+FEy6chfAHXtj&#10;9axdR06382VHhUOM7q3JWjmTOX6cYOKlGlRzxI5bII5JJFaOpylKPNseP+MfA8hhOoWm14sFmK9v&#10;fFeaSWW133/dGcnFfS2q6eI9Pu7SNWXcuN2fvCvCfFGm3sN48LW8xAYkkJ1961p1eYidNxV2cW8O&#10;+XavqeK0rFgiqnRlPetqLQJLNxd3C5jC7+nP0qnpuk3l5JJeKu1FYkFuh9quU0RyM6ux1hUtFhwW&#10;DDGQMkZrY0BZ2u8xgsnHXofwrkbdTDqkCeUwyRnJ4Vu1esaXaxvaia0BEuz5kIxg+1cFWSiaQpyl&#10;oa2ikJdIJJjGGGBzjmugMzB2CsdxHy5rG0+zxBFcXMfJ5cE9D61sWFxas4EUiy9iR1FcrfM7m0YN&#10;IuWMLx2/7xV8w9cdxUpsyTuiGeOaeWz1Ukj0FXbeWMojK+0+hrN2sXZoqoZoBsOD9R/SpSjGLPAG&#10;OavyxmeEnaCcHkVktMYVaE5Bx3rNpi2Kix7JxMkmWVs4xmquq3k7NstIS/HJ/u+9aEkgkQKFAOO3&#10;es25WOBCsmAW70WG/IzL0atp1k0+UeNlLAqNxXJ9K5eXxhdpbtFII5E5y6jGa7KYy7RCGRkkXAB7&#10;/SvP/EmkXHlvdQ7PJDbZIl65z1966KMOdkSfKtCKLxQ80XkSadBOxJIZgdxFUf8ATn8yWGBlXqY1&#10;zha0rTR7aJIbjAOfuk+veuutIbe1iWVollYgfKBkNW1Wxgo825meBdcvdLtpmuLGO5eTiNpD8q/h&#10;U2o+JIXiaGS12TSNjcvKkn+Vb6afAbt/MRAskQcRgfcbNQz6RayHCxhnHIIFSnppsEYtIqah4Xt9&#10;P8PLqQvlPffH0BPY1seEfFGL200i4s45/lLjzRlMYzmuI8TwXV/efYWmdbaMYEa8Y+vrTbKC203R&#10;pbUzjzkx5ch67e4zXZSmiHDWxf8AF3xD1vW2ltre8WGyhkIit7ZNmVB/iI5NZmhW2seJLye3J3S2&#10;673+Y8A+tYZmtraSWGDY244BY4wK9Z+D9o3hvQdZ8TX0gKzKIVYjKnGf5Zq5RvLVkOSVkcInm6dd&#10;GKWFlKMQ4rX0qGCQ/aGd3bqiA5/P2pmrxPfL9vXZLFO5Ideg+tdP4U063trRJHi3Ow+bI7etTOfJ&#10;HQte8zzPxdrVvdeZbLdmJkGDH0rzieWJLw/vXYE8kjOK9x8T+EtK+3zXMFujSNhsgA9fWuUn8D29&#10;2SPLZFz83H9KmNaFtRNTbPLrk/aCd6rGp+UOq/qR3qjLss5DDI+8Ec7K9c1f4ew22jPcQyK237oz&#10;ya8m1bT7i0uf38LIAflY9DW1OopIl3i/eKEcivL+5jOfQ1634c8ELcaVBqskkLINu9VPzDI54ryq&#10;ezn/AOPy3UhWJzgfcb0rpfDmtazY3Eb2t1KBwkiHpg+o70qrna8RxSe569B4M0yMCXbuOMr2wK6L&#10;wfFHZ3fk2+dgIyF6GuQ8LXt5rUa2t0GhIPDDqfp7V3+mNZ6UpjEZYkDL55J9a86pOb+I6acY/ZR2&#10;FrPE4YFlz29fyrQhnimjKSdPUcGsK2khkAeMAE9z3q/CqyOE65HQmuex0OTLsTfZ5QAQydxTrvyZ&#10;Y8nAHYiodq7PvU3cADGc9eKRJXkl+zYYTGRO69cVl6pqTNbnyYQ/BA9Ks65aoIBLGzKehGeDXO3c&#10;hjt2jE/lKw5Z+n5UrWKVupy3iGK6mfzLmSIL2TzAcV59rsm6by9u0DoB0rrfE11aQhx50z8HLKu3&#10;8K8/urhpJCQ7MD0J7Cu3DombIlTJ+UYNW7R/LmC9TiqydeP1NWYByG6n1rrRl1NS2Y+aGAJOelb2&#10;neX5oMqtjPIU9RXPW+44Vep6n0rd02N/lXdkL1INbxMZ3Oz0VoEiN1JshToitz/k112hzKtmt2sh&#10;M8g2lc54Hf2rh9Ogur6FVRGjTcFyehPtXYeFooWZIzNjG4R5/ugcmmyD0Xw/D+4juACrHncp5avS&#10;dNk82AOG3AgHmuA8NiSEokyYVUG1Seea7zSVVYmxweMipW476F+qmsYGnTkjICEn6VbFZ+v7Dpkq&#10;u20MMZ96ufwsg8J8Saix1RzGGliJ4O3kVl2upSecQ2eKveIoJrXUpQSmD0cr1HpUVrbSSQbvlx2N&#10;eLUtc6IJ2LreXdQENArKRg5FYj6Q1ux+zhypHJY5I/GtOFpreTBwQeuKs/apFfa0e5T3IrPVbFuC&#10;uYUV5Jazr5w3AjHIrobe7SSBTHtcdGwelJNYWt4hEsIz0BFVIrR7OTy0Xav160OzKirMyfGckiKq&#10;xINrDq3SvOvE2kjULdpmRA/t2NegeMtxhVQ3PQegPvXM6jatDChZyy7dx2jOahaO6MKsWzyifT7/&#10;AE+7Bjicr/eUZGK0tM1C5+2Rqofk/MPau+0S6sblRFExEysQQ6gD9a0n8O2t4zI1kbeUjd5ijC5/&#10;CuhVlLSSJi5QRmvcbokUYOAMeorXisXgUQ3MhjDfNj61zOpQz6XKLa4Lu2TgouahOoa9ezRWltbu&#10;0fX5xg8dqhx7FqqmzuV0G2K7/MWUL/Oks7pbW48tYFXB2njr71iW1+8apvkA/vAnvV5lEky5kwGG&#10;VqHHXU3UVf3TqEv3khXy1UjOPcVoWUkzjNYVlc29rEqMyseM10Fjc2rRAqwHtmsNOho6ZZZWljKl&#10;RWb9jlifA4HoRWmt1CCCrg5qc3EDrh8D6iqWhmqetzNjWMYDt2rStmhkUbSKo3tugUvG/wDn0qjD&#10;qCW42l88/lVctyr8puTxAKSRlajtMbfLC8Z6VRXWIHHlPyD3FWY5Y1XemPrmuvD1FDRmEo31RmeM&#10;NHZ7X7ZbDJQksvWvHfE+nrcOFuYiDyRgda9vl1eIxNGSCpHeuO1rTbG9laRsg5wMelbSqRT0Ii9d&#10;TwPVvDq+fviU7QfSpdDjl02dpYcbSMMhH6ivVrPww19rkFqkEyxGQZbZ8u31Jra8eeD9A0+VhaOg&#10;BUKQB0b1rZc0o3NZckdUec/2wrRrIYypxgqB39az59Skl8wpGQQOmOa7fSvB3nRs9wFKA/I69vqK&#10;h1DwzZWylvvlgQPlPH1rGdNpXZVSTurHJ6ENS1G4Kqo4HJJNd9o2nX0kCefOYh90cHGayPD0SWl0&#10;yyDyl/hfHP0Neu+EbCPVrfbCscpC5yDwT6100KcJrYybko6M801rTbizdW8wSg8iRTkH6elavhma&#10;1iuBI8bEj7wJyDWf8TLe80e7LW0wCZJKMfvH2rntJ1qVZHkuYjGu3H0P0rKrSUXoZYatz3ueyTSa&#10;bNGpWFVyAfaqcsdpsOUVwO1ZWi31teW8XySLuXhhxzUimL7QW3EDpz3rjcOZ7m81ZmpC8Kr8uF47&#10;VPFc5U4aseW4jWRVjU+59KVJyxwu4Y71lJWDQ2hOSv3hVad8nLKDz61Wg3rMDtbPfAzmrM0KyfMO&#10;OPXpU2BoztQhhnj2lQWFYklteRSjyI1ZT/CRW80bLKCc4rQjWJ4wBycd6QlG+pQ023u441eeQ7SP&#10;u46UqafEs/nRuS2c/MatHzB8pOB6VXHmLKdzZBNKOj0NPiGeJ9Ji1LSm3qkjBcZ9K+YPiDo50rVH&#10;3R7VbmvrC0XgqckEdOvFeX/Gjwwt5bs0UY3kZXjpXTh6rhNHJiqbuqkTwfSJkaXy+56ZrUl0m4mb&#10;esAAHPpn6VlHRb61ZlmikVY2wSpwfwrpfD06rH5fmMSp+ZXPavZ9omroIrmRs+D750jaGRF3ZHNa&#10;2pvfAs8UZdBwOM5qTR7CycCeOaIgnlcfMDWvIJoVygXDcD5abd0VNNpXZyP2TULiMtN8o6hT2oto&#10;Zd4Vl+T1Fad2mqTM3khAO5IxVhbCSK3USS7n9VOeaa8iFoS2Y09LTbchd3UHHP0rAe9tbfUh8p8k&#10;tyAOlSaza3AJwzhcdPWsNJHil2iPfjg5NQ3rqNSuzs4rq1uoCLWJsrwTjvUOy8wcKT34zk1maXdr&#10;FKGEeOOorXvNe/d/u1BB7YAOfrXPVakb2VrkscgiVd4Jkz930pmqXVxcRhY48L0OOlVbJri5f7Sz&#10;KpycDr+lX7a6XzNkyxqQew4NcakluVa8bEVlE7IFkBGPfNOvmOzaoHHHHapNQuIAQsbgH+6p5qO2&#10;aNh8ykntk9KzVSXMDirWKNpIsEhLN5S87jg1WvrTTNQkLNe23H958Z9ua3J4iyhhj8q5rWNMe4Yh&#10;YMsMnIXpXVTxCRFSncl0/QQt6v2SSJ2P8KsDXQNZ3MxWKayY4xg7cD8684j03UILkeVNOhzwVOK2&#10;9Bv9f0y/Rpr+Z4icbJWLKa6eaMwStoejDT7OG2RZIiox+Ofer/hpbG1DkSHOeMmqkl8rWMUkkfyS&#10;DKuP1qK1EaxmZZB34zXNJNGilaTOovvss0LbZFjJHUV5j430YTTqsMjTSE/Lhj+ldTDdiV9u4lc8&#10;nNa+n2lnNIJCu7HOSOlYwnyyIqUuexxvhyW502EJNGyjHO7rW3ba60lwYlZicDjsBVrxXDGkeyFc&#10;hu47VD4ft0s4/MdFkDdiOgrrp1I2uK8pS5eiL4la8TMsZOD3FU9RjjWBoihCNW7Fc2zRncAvrUkf&#10;9m3BCMiuW456VU6iauS6b2RwMcQVUlUgjHrxVuKIx3EcudwOMisuyuvIke0kG4Z+U9qvfvgBIWOM&#10;569Kz9nZmd01ZmzrLi4RoD5Q28Bsfe4qfw0VttMXT2YGBzuOTyKzHk3u6MAWBwMHkipLebbcKiqS&#10;AQTn9a6PskzWi8jQ16Xyr9I7RFa1KbTu5IPc0y3himtZt91HGdpyrHG4Y9aiv5EeWSaLcUXBx3qh&#10;PE18wkjUMV5wBxVKXUpq7Rzuv3GkbWkN9ClxF8rDPzL6fhWkmri78KBdRjWaSzIMcuPmaIjp74OK&#10;raj4dt7zfLLCu4D5iRyaraQBp15BbSRie1PytG/IK46VNStbVDlF8ykUtU1WG2sHbeGEgGxvY1l+&#10;Ftc1STWljWXfasDu7jI7Vr67ovh7UJBNoM0zIr/6RZzc7ef4T1xXoPhP4eaba2eyNHS1cB1Ocsjk&#10;Z61MnCSMa0too5Rb6S9luLNgI5BjAx1rS0W63WktvIASOMg4/HitvU/h0zag97p146yMm3a54as2&#10;38L6hEm3JEuRuOeK458nRialpckt7lBEwVNsiDqec1Hpl9Pcb2mTBPAAGMVH4m0vUtHtUvmjM8a4&#10;J28nPvWNpeqXNxfRmfbCjZLY64qY0+ZXNZRtE6/TrqVZVj25I54Pb3q5NdH50ddpfv7VydprPl3+&#10;bjKQ7sZA7fSt+S5trqKG4jkynfIwcVLhrYiN4syfGPhOTWNM86yLSSx/MYiM7h3wfWvIJlk02+MU&#10;jeUh9eCD7173pMl6viOB7c77L+JWPX3rlPizYaNdXks0kaw3CyblyceaD6evNelh1zR5ZHS37S66&#10;o5fwRd2kV5tjmyZDzk9DXoX2nawbbuAOSc14nqbDTZle2LRSL+XPatjRPG08ChLhhKCeQxrnq4d3&#10;ujCMvZvU9bu5pmhWeFnIxwKhsdPvLoSzPK0eeVB6GmeEtct9S0lBJGOc4xXQ2c0bzbcbQDx71xyX&#10;SxvCaqJNM50+HZ7y7jUSNDIo+YE/yNaOkaZJZ3zJIDvjPGOc81omS4+3MU2mPHYU+K4kS6V9pcDr&#10;jr+FTy6FSpou3N6sMavIwwvaue16e01IJNIoOwgg9yKstD/aWrBbhZFgJOQDg1garNbWeuy6WD80&#10;Zwu7+IVbpS6MuUtHbY2pdEt7xYLpZMxI2QPetTXdMVtNjaI42EZOO1ZNrNOkCKvEe7NbFvfq8JhZ&#10;y+R93viueTlc542vcm0mNfIiKSOR0cZq0wfe0JbcueD3qjZt5Ex2rx97k1diuVlmHUc9BSjOUXdF&#10;xVkE+myNaNCXUxyc8+vrWdFori5jcMCAMMAOa2Z7hvMVW5VeAMcigzKLgOuNpHOG71pGvO5fKuUx&#10;nspLWZ5IWGzj5T1rZ0e4hYxySiQMcqU7CrE9mbmLerbWx/DVY2sltZNJswy8gnitvrN0Sou+hzvj&#10;mwtf7SRrOV/OcZZW5GPUVzl6rQr8w5YY45zW3rF1DeSxSLLtmj5INZF5eeZIA8YB7EdBXZRmnG45&#10;O8rnG6nJq+WWORIlz8pA+brWpZvcSRL9pQE4xux1q7qmnS+QbjGcjgDmtPwbqdjqso03UNKltwgK&#10;mRejHtitW9LmE7KSbZgz6f58qXFtK8F1CcxyDp+Iro7XxDr4hW1u3jdwAN65w9R6tDb6fqEkUMm+&#10;PPX0/wAaltgGwMDBHH0pSV9ynG0r9TN8VR3GsWJtZn25Az715nrUF14akUWztNb943NevXls23cv&#10;U1xniq1D20gktzKyjsucVpCzVmU0pbmHoniizvpoYJrd04wxQ5Kn1rrrYQlkeByfm7V49FLJp98Z&#10;IUCKThhjoK9D0DU4Ps6ZmCgjqa4q9Hlemxxu/NZno2mauS4g2lsfpWhbhmvBJt4PIB7VzvhW5tGV&#10;j5mSTw5re0+8LbXfBVXIOz0rlfY0g7o2pmZrXyxnI5ArKZZpJAFUhsitEujRiSNtyk5BqSBkZgR1&#10;Pr1FRaxu3oVhbz7/AC2+8zc49PWpLuM2KoAcHPStARRmRJhNh1wSD3FXLm2s7uHcQWYDsec0c6uO&#10;CexmadfJcAoeJBxipDcRtdCFjuwOcdqoRsttOyn5WB7iszUdQe21OM2i75ZeNvrihwutDRPlvc3I&#10;/tltdnGWiJ4PtWxBKk6Ebeo5FYEerLIEVvlkYdK1NNmUHljz/eGKXLeJG70M/wAU6TALBrpVwwOe&#10;fSvKtSvGjZ/3zIOQFUkEiu4+JHi63t7KTToXDS5BkcH5VUdvcmvE7nWZLy7Y+VtZjwXOWPtitEpS&#10;jY9CjCMFd7m/c6i7RlVZghGDuOSfrVGC8VPknmjbB+UqMED3BrFuZ5lIL3DsM4U46H0qnJeBmaO6&#10;hWRD6cMD61Psuh2qt1OkdbueMy2d7DOB/ADtak03VLyH9zc2cu/JKyNGcj2rk3iKS+ZDcyR+zDH0&#10;5Fa9nq97bJtk1EyjgANGcj8aHT0BVbs6FrvUWP2mO1BOcNJD82fYjtVnSr2zvGCahZtEQeXjBBB9&#10;vSsFPEgUbiI7g55ycMfyqxZ69bXDco0DZ4yP61hKnLsdEZxfU9Gs7ER2BuLO9F1EOJFb70Y9x3pF&#10;ykqvDcMYxjapPzIfrXHWV/dpOJVupMHpg8Gul0ubfEN2TyN23qM1z8rub3TVjsoLqG6hRvuzqvK9&#10;nHv71meItPnvUWe3Zi8S48rHyle5+tTafbsfnUkqAGBB5HofeukgijZEnQqcjtXTRrzg0cdXDwkj&#10;zfSoV03VY7yNgu8+XIoPrXW6paxSJHafIfNO5GYc8dRTNc8PJNqUF1a5J8xfMVeMHPWtzUrWG6s3&#10;bzFjlUfIx4ya9B4jVNHlvCWug1a+k+06ebff8sHkuT09Rurm7i6sb5ZrW6jeGQMRvDZxW2LiMROo&#10;3yOMDCqTk+tcprFpNFqBk2shc5Azj9K6YVU1e5zOi4lC4uo4bsWayMP7ue4qW53oi7gW3dCKddLA&#10;7xtdW4Zv4ZM4KntW3a2P2iDH3jgFeOoqZV4oI0nc5DUkvbR1ktkVt46FsVcsmuZyqOvksSPmHr6V&#10;1tvoNvdwyQN5iZ+6MdD7Grvh7wPqlvdjzDHMjdDgqV9j2rGdaMloW6ckgsmaC1WGVd+VwDV60t7W&#10;SJmkXY/XOeldH/whd4sCNJk84CheR+PQ1Z03wztk/wBIkLFc5QDG4f41i3ZpjjSdrHCtp80Mg3R7&#10;o2bAYD9a1YLdhbuhDEY6V3xsLWSJIVg3BR12Yx9TTYLXT7UHzI1DAnGRn8aipNyZ1U1GHQ4E6ZLN&#10;EWRTs9AvSsHVPC8ksTIYllBI3ADk17LJbqF8yFIpARwoG0OKqtbwNsZrBTx821sEfX1qVOS2ZclF&#10;rY8P8SeABf2K2sLqksYDbSvB46Vka14Tay0O3tLW1w0rqjBV7+te/wB7Bpq2wuI7XzWB+4CQy/nT&#10;GNqlmFexjCk7t+KbqT2BRh2PnV/BN252DEjqmMFeR/8AWrp/DGlT6bPtuELDaAARxivUnvNJkuwH&#10;t4vM6IdnWoLtljAMlirx9D0x+dYzqN7s1jSiuhhR2FrdDaG2rjBVu5rmP+EeurG9lkjfl3LRndwf&#10;VTXdyfZ4906QxIRjOc857ZzU80OnmJPOLIx53K2VIP1rONRx0LlTjJGNpzM1urMhWQ9ciplhO9mf&#10;jPpVuKzhYu0V2VAPA4IFRfMrFeWz3XvUOfKweHU0WNOk2jaxDAH5c1Df2kc1yZsY7mgloWDPEzN1&#10;+df14rQikhuEBLBCOMEU3UMPqrOSaJllba3PPXvWF4tuDDab3ycdCPWu+uNPgi3MPlLfMD1X865a&#10;60qWSWUyBOvfkGmqiuQ8PI4OK6vrtQZGJZCVUA4PTiobSa5025jtruMzW9yxJDDI/CvQ7HT7WNip&#10;iVc8E7cgfSp20q1dD5gM2Puvgcfh2reOKhBkvBzaMjS7fTblHhSEInB2feC+4qUaC0E8W25T7ODx&#10;/wDWrQ0/Sore43W7Fnx0dsCr13byYUTK0WTtAHY/XvU1MXCT0GsDKxSmu284TGKIBFI3Y61mwXMc&#10;Msk1mhaNzkq3IBPb6Vbm098M8eHI5IJ5FRW0LpJyhCd/Ss1ibJpFxwDvdsoT6fbPBLeBmEz/ADMO&#10;2a4rVoZtzX01o80Sf8sDxvHevTI7WGaUxkeWB0zwM0ajp32iFoplyhG0OoBwKdPG+z3Cpl/Nqjw2&#10;FbObUyba3Zrb70kIbLKM+vrXuGj3ltP4Ot9OtrZ4oS7syuedxx1rA/4Q5Le7+0Q7QMbXTH3l9q29&#10;Ft4o0azaOd45QDg/wkfyFelQxMZe8edVwkovVFLSE0e387S1kaZhJ/qz8pXPoehxV+FpoSY4IWeN&#10;Dg5zjn+dWriz0di1qGSO4PKF+GB9Qe9QWs0kNxLaSNskHO0nr/jW9ezj7pzKEohAqQ6iZlhw0o+f&#10;jKn86s61b20lurbo4lJ67cYqH7d+/jgnHl7jwWHH51W1ORUmXzrhXTIwAetccacmyozauPgtdwWO&#10;YLJHGOAgzu9+aLrwbpuvROJYIkDHADIAQB6fWoP7QmtrwQJtaInpnBArbsdes43+eTG3nOO1TKTj&#10;oi3KL0kcnN8GbFVcaa6WpH3onOVcf0NZGnfDNLC+85zuw/f5h9Md69aOt6d5Jmiu0Lkcr6VWhvba&#10;6J8mOMlskuG6Gh1ZuOjLhRjc5ebwfGqGSyd4pMk7AOPoD2rW0jRYZCJLnz/MTHyyDqfX3q3HqQgu&#10;WbcRHkbgf8KntdUkubkxNbsiD7sijgisuZtG3LZk0VtDG5XcevQdqkSH9+Ggcrg9z3ps9lHPcrcr&#10;KynGCB0+tOSJoZtwmA3dd33TU21AsIW88o20t7d6tqqhv3mDWawmgfdj5c5JHNTLdNgfJk96dkno&#10;Mm1G1juICFKggZHvXneu3cFmkivhpPpk12V9dTzKVtZUUjqTztrlNd0+BIzcOY5pm4cv1b8KdgW5&#10;5jr7rcZaS3LDuzPxz2Ark7gxjLKpUdhXVeKjcvKdyxQwocKkX3c/1rlrhQBjFdlDYmQlu3y56+1X&#10;LQ/N6D0qlE3loQv5mrVscgP1zXQiGbNooEZbgc8Vo6NJIl2EXGONw9PesSIkRjB9+a6Lw4gd0R4l&#10;3O3fqfc+wHatUYu52GmyNIYljmkWAPkBf+Wh711nhKaOfUAZo1jRl2qF4+Uf/XrE0LTxPcy3UrIE&#10;jUYjCkBEH9TXU6TbyzJK9vbqZzt4X7sY/uj+tUSnqd3pXz26XGGDwj5wK7vRR/owf+8Aa47S1jgt&#10;o4Pmyw+dieuTXb6dH5dpGvXiklqD2LQqrqTILOTzFBXbyDVqqOs5+wuVBJHpVVPhZK3PM9ej0+eZ&#10;o3jBHI56g1iR6dAuUSfyx7c1oeJow1w+11bJzj0Ncu155UhyzAr1968Kre52QWheudKu/tC+S6uv&#10;c9Klk0+6VVBkRh7DmqkV8zHdFNlfc81bjvJMZLg+1Rdl8g9LVo3/ANYT9aJJY0YCQoSPWpILqOZt&#10;rZVqbc2MFw3NIl6bFG/gsbmM7okAbk4rPuLC1KANtA/hBXqKtT2M9ncblO6JuoJ7U+ae2jh3XEBw&#10;o4IBJAqkiHLTYzJdC0yRBNHEqSH+MAc1qWccUEChpMkDjJ61yM3iRbXUj5drIIieN3II/pWl/wAJ&#10;DFcIN0Sp244ok7MiEVLU3Tb2Vwwd7eNyp5+XmiXTNNkB8uFA3scGseK+cAyKcKO4NXNPunufn3qC&#10;R0qZN7mippdDC17wTHM7TWF0Vk67H6VxGuw67pchLXDKsft0NezJ83UDdVPXdIh1aweB0XzSp2kj&#10;r7U4Ve4pRcdYnig166uZFTJEgPLY4NdXoWqX00G1gAV4YnvXD31neaNqk8F1aTqgJCkJkVreGtah&#10;lY28gkDk9QMcfSuhwTWgU6vNud9pt2qSMJ7gbm6HPpXR2phkiBMme/WvPFs0lm81mbb79avhry3C&#10;rbTFVxjJPFLkRtF6ao6XV7lF/cxMQw9DXP6i96Qfs7ZOMj1NNgtbiRxLLdr5h/u9KdB5skwjkm2E&#10;ZxitFBdDKS7mAmoXtpfYkY+hDdj3rdPiCb7OVj3Yxzjsas3mhQ3mGbcXHRs4qBtGkt4ipwyE9T2q&#10;vdI1SsYQ1We6mKIxXB610ulPdi2EzW/nIMkn3rJbw7eJMJIRlSc7sda6PS2eythEw+U9R70OdOOp&#10;MUZl/wCONXguFt9sVvEpAEap978am0+E6vL511buGLbtjmtRrG1vLlGliGSw6ite5vbOAhWhjDgB&#10;QwFbUsUrO4nHuNENlb2UoG5CRgDtWXYWkIMjP+8VuGD96v38UUwTbMGb720NgVWu7YrCVhV2foFF&#10;ZVpynoio78zKlx4f0W4nUq3kSk/KFbAP4VuyapDoGmyWmkWcst26BR5Y6euTWDcacLK0+0X8snnE&#10;5RB2FRWF4+1JIZWjJ4yRnBq6TlRVmyZPn0Wh5Z4t/t+8183eqTE4baFzwtaFjCILVQy7mP61ueKb&#10;H7bcC9uZvNTPQHHP0pNCS3WTzJFAVSNhbmipJyQUIKnFxL+jQ3VtZLPyDztz29qkhjuppMzqT3yO&#10;lTX8y+UFilzv5AHeo4bm4VgsbDPuM1ha/Q0k1excjhuIDumbchPHHSrELxu3yucjtUXn5h2T7skd&#10;QKIPLiferBs9sVm0hrUvwztuwcnPGasyFiuFXd61Xs7kO2GVR71Ymc4+XAPasmx20EAZgQVG3HNR&#10;zSNHkoQQO3pTNzYJ5zS20kak/JyepoHbsQC9ZZBuQkD361L9si/iUn2qbEBXJQA9jVCdoWkO1efX&#10;sapRFqjQhvVVh5fP8qyfGizX2m/u2C4z0GeaMNyI9ykdxVG7+3YMasWUjpT5Lin70WmeRatpt4zy&#10;faMldxywGCaj0bSLFgytNk9enSvYbTQhPD/pJAJ/zisDVNMs4dREThVOcMw6muqnWt7pj7NxszI0&#10;Gwi+1rEkW5fUGuh1G402yRIrlzGCRyRkCp4206zRzHCkZC4LAYz6GuXv2OrXDxFTsB4OOv8A9aun&#10;219BTvsW9WurMxMLSVZh2dGriL/WdSt3aCKPKE87ug/GtG7SS1maBSyxnjgU+5jggtgzHfx82a1g&#10;00Q4t6mVb391eN5fl845Of6VFdoYgGOA3vUcerWdtP8ALCd/PIPOKuRafca0hnt28uIDPI605y0K&#10;UW9UVbW63N5KoSeeQasQw+ZMPNdwhz92rWn+H7i3cmQZx0YDimzh4LhlLBscYrkm+xpFrS5oaUbW&#10;NirSOWxxkVY8gS3TeXzjpWNFeKsoUqQ2RtwO9dbo2ns0HmzblZuc5x+FYykkuaxvFKSM6WwbdlmG&#10;e/apbW0jQ7mZjV3U7WWPiJ1P+93pNPt9se6bGfes1UVrjdNX0KklyI2KgfgaltQbhCW455FSXq2k&#10;aMMjcRkE9ateF2sZFw7DLd6jl5tRR5r8pDBYry7xqwz0IqtNaW807K67QDxxwK6S8hCIxiOQfSuc&#10;ubsQuQyfNn861pyaRM30ZaEU7Ri3Ta8a9MVpRabHJbfvpNox93uawZdU8ld0akMewrS0++aWAs4K&#10;k9Aa0u2jL2buyPUGgs/kjyuOnPWtTRdagWAPcbQB1PoK5vVrWScsysR+NYWotPa2rRhX6YJ7E1Li&#10;OM3BXaO91XxFYzyKkLRt7Dr9aLTU7NsKWC54PfFeSaM0y3OJGIGe/v6VuX14IdkgZo16fjVqnYuM&#10;1a/c63xAt9xJay5B6YNTeGzecyXTENgkVV8L30F9EE35xjINbxMcLgHHSnzfZK9nyO9zh7do5I2m&#10;Z/nUA4pg8Tqs32aRVAxliemKyLe4lZXMK5wdprDnV/7QZpchSCK7IWlucnTQ7zSNVZtQeaSQNubA&#10;+hrp7dlWYsed4zyelea6JDI8qpG+WA4NdloyXgKiaMj0PWqd+hkm76mreqqR+Y52h+hqPS45vm8v&#10;JA+Y7euKeirOWjlzhOarJBIbnZbStGzdSGwKxnU5TdK6L129xM+6KMbCOR61Lp2hLe3UrnOwHAO3&#10;pRBeWOnuTMWlmXhSjcDPrTP+Egmt7W6W1A8yQfdb+lZR13Kk22Q3Xh/SbGczQMqS5+baa6zSNaaO&#10;xW3SQcDG0njNeaXV20rq7HymIOSWqxoEtxNJ5al2UNyRUOVpGdXlvzWPWItUZog2AGHDYP8AKm2c&#10;6y3bLt5649qydMkR7VZVbBBw2emfeqWq3lzb326BtvOR7Cs60ewQTlHU6i7mhuDLYSR+ahGMY4rz&#10;nxXZy6WjywwK0OcY28rXVWOpbJDI4DM3Uk9K0zFZ6tazx3UG+NhjeOx9adCfI7GkZp6M8gih/tCD&#10;czEAn5ua9D1eOxtvC2mXMMS7xHtnI6v2rC0/w7N/b72EcLIivlDjgg9BXXweGVhnlt9SYx2rL3OB&#10;G/rk12Rg+a5zJtVO9jlNPuLqfZbWO6XfICXUcqPSuh8YfDv/AISCzglmupYZgSR5aAnntzVmHWPC&#10;/gvTvs62NxdXCtyIV3AjP3sn+lUdV+JY1Bo4NNvFtdx+4q/MB3yTW0W46lRT5m5MyZvhD4beFW1v&#10;UzbLDhpppZAox/WrMnhn9nW1slhuPG9pKw4Zo4nYj64HFRavd6PqkS2t7DMsvXJlyGP41wPjDwdH&#10;+8msrfYeqso4NVFpilhoyWh6pdaL8N9PtEn8I+J4LqErygViM/U9KyLW8jkdhDKrn1BrxrwzY39n&#10;LPC0bLE3PU8H6Vbtb7UINfS3aR1i6D61hXo82qHSn7ONrbHrlncSQ3m1pP3cmM7ua2reZI5jKpMi&#10;ngqo/lXLaTEmoQhZyFzwGzWva2PkR+WtxkDOPpXClqdkXfY2Lu4tWuI5A6w5OSOnavLtSb7X47Yv&#10;MC28jdn+GrnjjVJrO8gt5H27ujA4yPWuYuZ2/tOO4QAk43Ed66NeXUK7tBx6nrWj28h3IzA5XjnI&#10;qrp0rLqE6E4dSQD3x/hWR4d1y9juI45Ii8Ui/eHbFbxtDJZz3UP+t+8D3zXntcu5zxty2Lll59ws&#10;gkYAjJVgetERubfZI2A/PHak8PwS/Y/OlY+Z1ZPfvW6lrDcBV3YDetZ9TWLT3Mm21T7TiTaOTwfp&#10;ViCPznkUNhsArUk2irawv5Z75HHY021s5I51lRsggA+1Fi3e2poJeNEqo5Kn61obBdWEg3bjtrnt&#10;TSUfKQAD0OeKv6JcPsMbNwB+dNrqDai0edarYajY6vIbjHksflJ6kUyVAT5qcgD5lP8AOu/8T6e1&#10;wkcn3lX9K4u8hWO5/csDxyPQ16dB3iZyXvXF0+aN2kh80+RjKg/wn0FRWfmWdjdmNlWTB2N0PWqt&#10;mGhz5i/ePSrbwMU3qdynqDzXQmRvozNt4rnyv325ucjParWnLNJebVbhFO4Zx+VR/aHWYqygxdPp&#10;WhbpBcRlbfgng46/SkybdDRspYbmBdwIbnrVXUbFFid1OT3GKg0+xv8Az2S3BJzyOgFdPpejzbl+&#10;2Kvzc4zmspV4werD2vLoeX6t4bsdQDI0IVycBlGCDXG6toF9ochEhaSLqrAdvcV9I3HhSwuH81Ys&#10;N7cc1k+IfC0TQkNEZEx3FKGLhN2Cyk9jyfwbqMawi1nkwT90nt7V2FlfxwwvCXABGQx7Vjal4O+z&#10;s09sGUdQo6Vy9jrAttW+zah8ihyDg9aipS1vEhQ5FqetaHrlmkbQ3T4DfdPvVxL6LzDNbZOOMHjN&#10;eePdWsdwklrLlAQfWuhsdSSQHcRGMZ3VzSiaKS2O0trgXFjLOImLIuSo6mofDuqrcRStCD5kZw4J&#10;9al0SRGsFkjKnd1xWPJYy/22bq0bZk/vFHR6zUVZmy1hc7ELbSgebGhYjgkVyvjnRLsSwXentsIc&#10;Fyo6Ct+2ZlUKgPHXNSXF4BD5M3OfUVdJNMT1TRkabYW915eZis0fKsO9R+Imm0y0aV2UAg4JPFbC&#10;2diENzG3kui5JzxXm3xE1G71SIW0cjRWxfZGc/fPdj6ACteUrD02nqeZeL9btr68kw7oqN1PIf3z&#10;XMX22FVdb1cOMhQpDU7xLdQrMbOzIaGInMv99u/4VkK0Msn+kSOD2KjNdMYWRvKpdnQaPrdnJGdN&#10;vkkZJT/reBhuxPpVu8jt1PkzSCVUyFkQZJX6jrXLGKDcR9oKnqu6M4NWbKWNojb/AGiOMZyrYOM/&#10;0rOdPW6NIVbaSNgQQMp/fspH3dxyP/rVFPp0k0RZJEDKO7EZ+lU4tN1Js7THcKehWUc1IYb+O2wY&#10;3UjjJbNRytbM0VRPoVxYahu5t5CPVealjN1GQY/NVx7GkX7apH77bt9GyauLc3rgBrlmXHt1q22S&#10;rFyw1W5tdrXEaeUx+ZWHA9a77wnqVlMgeORVlxjDtgMK4HTp7zzNqyhs/e3AEfjXW6bbXLxApana&#10;ewHy5rkrQjc6qM5HZtqckDgrJmLO5QTjFdBp2sjKwxsWV1BHGPwrkLDTrTyV+1XdrEMbvLZwzDPp&#10;Vy3MSXlvahlSVM7XXowriq6HdTfMdB/alxbzSYkyFPc5pthdz3MwaZyc8qp+6B/jWPq90/mRxlcB&#10;VBLKPvc/zrStPLeCJ1Pl7xlfpUKcrIt00a7XJY4VcMON3+FUbq1mv5sHezId2ec1oaXCrzq7SoSo&#10;+7jIJHtW0NR0y1PkzMiN3x710U6srHHUpRvocpe+Fr+/Btx5ka7d0cvAJNdL4R8Nz6Va79TvFYAY&#10;Cofmz/SnnxNo8S+W13sjHVnGSp9APSuT1bxxAzTwWomUHIZ9o6fWuiN5I45Ukndnq9lf6Jasq3KI&#10;rjo7AZP1rZTVLezuYo/Mj8u4GYtp4Y+xH8q+bYtcYzsRdytEx4Dtn9fWu68PzFpIDELl0kKssjsM&#10;Rn/PWsqja2KUIs9ygv4b628mGT6q/WqRjubW8J8yOaArgZGHQ/1FZFrdwygPcSJE3c7eGI9CKpX+&#10;v2sF8lvayCWVupAyPz7UlN2JUDp7aNGu2mljJX03EDPritAeV5TNHEjDHB281z0OqSGINFIjjrta&#10;rkWqbzsZVTI5QNgH3pqYOLQ+6vLO4+W6UDaPlEZKkfjUZuLQuohSZZF+6wyRj3q/5cRiT97C0OMg&#10;buQKbO8ce3yp0HZUVRyK0S63IujE1Rb03DSWsJbpj5hg1nzSXc6sZFlyBypAz+FdXcw/6OZ4CY5e&#10;p3cj8qy7lruJ98nzO5GcJtQ/T3pOxcWzjL+xvlHm2wLEgnYybW/A1nQPrSWjyXFlPar0ZSdyNjpX&#10;o77UfzmjlYY5jVsVBfx+ZasZLdyjjARgAV/GsZRizeNRo8ziEby52A7myxBIP4U6K6jWd4ImM2F4&#10;Qjdx9K6i6sYbeBVOYsEgIoD5PsR2rKeC3F0bmMpLtGMMuPr71m4cpsqil0GRyQzRLCrrAWX7u3GP&#10;cVHEr2kZhml3IPuuF5I9xUMdpEbtpYWlhXBIj3bih79e1WZ/IOnqWd28octtyfYnFZtX3NIstjXL&#10;cxqm07VA5Iwc/j/KpRLbTFJmdYnbHRcKfXpXKalJGw2bi3HBQna31FV03NAEt5ZIWB5w3BH+FShu&#10;KO8kG2DzIJEkC8Fducj1rCvZFkb5U4UgOOw9s+tZ+kX99bStE1zHOpGAhHX6GrWsQyyp50JVJCMY&#10;J/Q1DuaRVtzLnu9PknK/ablGzjypDnB9uwq5pt/Z/wCpkXauQG3nB/AisS5s7iWNm1DTXZ1/5ajk&#10;gexFVkvUjvIvLvQvzbSuzcT9QapRVglY7C5mtEkUSRKsbE7XByBU0txHLCvSWPndjIwOxH+eaxZb&#10;7TLWAmbUo5WJ2+UYym7vwecGrukappTy4junkIXLRTrtbHsR1qXGwrkF/byk+ZbtnA+8TwRWfHeT&#10;KrxtG4kHUbc5x2rpFk06Pd5coeA9s/d9h61VvLe2tZBdxFyo6bVJb6YFS7FxZkadqEd5bCSJcbCQ&#10;4Y5NWluDFKrt80Djru49/wAq19GTTI/MntJ4IJ5cGSKcDy5PX6ZrOn09ZNTljitUhVyW2I+5T9BS&#10;5E0NT12NAxx3G3yW3kjKqGwfqKis/wDR7snaWbB3R9CR3qqttcWyv+7Dp0UFsHNOsDJOQr27rOTw&#10;eSC3YZoi5R2FKMZLUtS2tnfS/OqPu5UEYK0+506GWJY5grqn3CfvKPTPpUaTWFxIbe6zZ3yja8Ui&#10;7T+B7+tTWKCOR7dp1YfeUs+eK6oYipE5Z4WlIzdT0eSHTjKVN2ikYUj5sHv+FcN4naOOSN1RkCtt&#10;CsOM161bi6AZAPNQjO0HgfSsy90y1nmKzWwDDkAjH/666KOMf2jkrYCL1ieXRW+oi0juEaRmYkjH&#10;OK37FhFA63SZUr2rr20WH+zkSJlURybtoHVfSsm80uRomVQAuehrV1oyZw1cE7mXZwfaFdbeJ/k5&#10;I9BUFjcX32/yZRsA7gYFdBbWdwli0/3JV42r3HrmscbpLlj2AP8A+usJzS2NKOHkmjfdUNpHIo3k&#10;gBmHTNWbWZltGUruw3y89Ky9PmaaB4ImwxQOB7g1q2kiMnluOlTSmbVYWZZiuGhYsuTvXBU9Kntp&#10;XulbKgEdhVSUR7QQ+GHrRYtGpZvtRDH7oA4rd66mFug2OS4tb8r8wAPzZPUVpNIrKGQYGKd9jjm2&#10;PMpJ6Eg85pslrPG/7tg0fpnmldWEU7i4hWHKpucDGFrivE995DM6wI0pUjdIchffFdXql5HYO7iB&#10;PM9PU15j4rnu76V7mRvKQdAOMj0FOOrBI47X71pJSzyHjhQB2rC8wsTk8H1q5qjHzCnmHHUKexrP&#10;T5ZBxwK9CmrIiTJVjBcFgevrWpCqrGBGuTnp3qrEQz5x0FWF3EMd2K0uQ0aVtbSsokxjaQSMZrZ0&#10;UyR3kG1vLG753x0FY9jHJ5a7WJPUknitWwaRVDSqzZPRepq0zJrU77Qbia4vfJUsYg2Tt/j9jXpP&#10;heHdbSTMfLidtoGcEnPP4V574Tt5DEk+DvCgsPQntXd6FeLK8kbN+4iXCRlec9z71XMS4nfaJDHc&#10;SGZZtxUAKvVcCuxhK7FA7AVyHg1gtjHJIoDM7cH0rrocH516GmtxMlrP1w/6IVDEHqK0K5/xdKsU&#10;Ktg7gOOeKKztEmO55z4jcy3HzYEgOCRwCK46/ti0u5Wzz/F2rrtaZbmUFZI93Yqc1zOowOszR+YA&#10;fWvEm9TshsZEkM6sPQdx2q7DeiIhZNxfjOKimzGu5nzzzUCzBmyq5xxmp0NUb9vMsvzIxwDyKna6&#10;dGGOvpWRYy7HDbsZqeS5wxBwR+tIUo2L63zs2WAx7VMZUdcuoAPWsj7RF93cwPsKq3MkzAbJQAOQ&#10;aViCxrekw3Y8y3VN6/7PWuV1axkjgIZNrAcbeK6ixvJBxJge/rT7+SFoSZVU++OtVGWuoOC3RxGk&#10;X9xEptyHk3dMjtXS6NKVjCbdrDrmmxx27oZI4UUDnIFW7J7d1IfcrdjjrRNphr3NVGLQhycGrELs&#10;Sjbj9KoRuq4OCc9ialUqGYrkBvQ8CsGHNqXNYsbXVLdi0EfmgZViP51434r0l7C+NxbxLDKpwdq/&#10;eFevQXxjfy2YficVneKdIj1Wyd4VHm4OMDlqKdXkZMknqeeabdSNaYmYCRe3rVpsXViZRKy7eoJx&#10;mubmt9Rtb8wTLIgBIBI4PNdTp2kx3NsVe8IJHOOP0rrjNDjPnV0UF1FoE/czBsDgelaul6tayIjS&#10;j95nk4p0Hg60uNqyTsXzwVOOa17Lw3DppxPtYY9KvnSHFy6kM+uRWqjDFgRkYFMGvxTjndnPC4p+&#10;peGoruTMU2wdRzUFr4ZmgHzTK47EZqW4sluUnZk1h4jiEmzy8c9G6iptV1JZZh9nhHud3esl9N+y&#10;3PmF9rgHAqnd3XkDcyZdupU9qz5FfQdrI6K11qOADzoDvX7oHOaZJqTXDCR8DnkEVyX9oLGxeecR&#10;qORvojuL/UY/9DXbGejMMZ9605WtEZ7m1qHiGOylAVVJPA74962tE1i5vUX7LC29f+WkikL+dcbZ&#10;6GRPuvnZ5uuOq13+jSLDZrG3y4X5QPWt48sdwV2iSWwa6Jkv5vOcnOC2cfSua8YK1nbFbRhET6VV&#10;1rxK9vfyQZJHZgap3OpPexrsOWHqM1UoTk7mS5WnYu/DVIbhJ11KFJpQ2UeTkn/GtDxHbtFIvkQK&#10;V/2Bj9KxLC+ureWO6jto8xEbgAdrDv8AjXUx6hFfnzIgofblYyckVc+ZxKurJHOW8d1LKT5IAHXJ&#10;6VbRWjmAIAx1+tdFp1nGyHcoyTlvXNOvdFhZTLk8c8VyTrWfKacrtcx42IAcn8Kjmxncn5VHcXVv&#10;HK0S5+XimRebKd0eMdcGp+IppW0NSyQKQ3T1q+JDs/eAYHesy1eXywqrk/SraSSCLEoINZtCuSzy&#10;Kg9R7VUiuo/Nxx61i6trXkyNGqsxHTA61g2ep3s95zDIqA8nH9K0jTbGqivY7w3cEjBQxVvQ9DUk&#10;xhSLdtB47VjWskZCyck9qsSTvMu2PaFI71TRTZEb53OBlB71FPrNrbIyOyl8dcVQvtVa1PlTRI4y&#10;cYNc3qs1ncsd7hG9qcYmDmyxrniowkmGZ8+i+tctJ4onub9ZHLSv0CP/AI1K4hW2aCNDI27jAzVz&#10;wv4NubjUft0+1Yx8yj3rWMIR95krmbNrQLOe/ZJr+RiMghF4XH0rupdDs5tMAs4Akg5z61W06wWD&#10;y4xHx2/rXT2sKpF8sg57VyyrXZ0JRs1Y8W8U6TeW92BsJOentWDrOnX32EsVYN3X2r3bWtEhvYy/&#10;l/N1FcZr2jkHajNtK4IxxW9CvyxsznlTsrHjmlaaZZnLRGRkYZB4wK9D0hYrGHZtHQfhVf8A4R8R&#10;O0yykMfQ9R700riVYWLM3sOK2nXUlY0p+4i1qWrtF+72gxnPbn6VX0+CHVJiscCbyeeOtblnoMFz&#10;b5mYMSOgHT2rc8PabBp8hCxrtxnkVm5qw403za7GFb+C4YJ0umOW4xgdK2722gjtBGxdT/Cc811D&#10;eXJEGUdR0Fcl4pllMYiVG5OMrWSd9zW6grI5uaJkl3CYkZ+72qxJMPLEflkg/wB2qcOi6tcTj7RM&#10;wQncrDrj3rsNF0OKII0p8xx1LClJIuDSVzjbjT5rz5VVueh9KtaP4bvopQ20gehNeleTapGN0KDH&#10;cDFSwpay/wAShu1Sm1sZ7yuYtloNx9jO592RyMfyrkfEOiskxJYZH3SOoFerQRqvAbGe2awvEulJ&#10;Md55x6VKk09Qnq0eaDTpgo4zgjqKvQ2U02NmBjgVvC0fyzGvIz6VU1CGaw/fBQT3rVVDaVkjPmtr&#10;iH/WRnNUruJJlKtGCcYJrUsdWW7bybpvn5xnpTzbLLMfL2k9/eqckZK0tDj7jSYIhuGNw5rlvFE0&#10;8UiRhTgkAc9c16heWLEMqx8d/aue1jw3Nd9fkA745/CqpztLVkVaLtoU/Bv2aztwWuAkpI4HQV1O&#10;oW91LaNNbzgvjqP8K5m38PXFtGDGp655rZ8Pz3KfuWUgBuM1c5Ju6NeVTVmcdo115sTkLjqPrUTN&#10;HPNtZd3PWs+6uH02z2hSCeAaq2WoT3BP2WMM23O3HT3rSFOTd0ed8KN6BZobljEGjAHynFdRpPiS&#10;3trdEvvMaVT94Vj6D5seltcXjRiQnBXdk59hVTUZ7eEqzDJJrrUWKMbu53TTyTiOWFf3cvU56A06&#10;4kEOmvaxRl7pmJVj0SsjwbrtrI4smYcLuXiuiuFL27zW6KT2JrNtX1NYSu9TlLhJIyweUST5G5T1&#10;+tNjuNs7BmIcY7Vo29jG128skiq+Pmz1xVO9t4vMWSNgc8HNTLa43FvVEbWLXUm4EEd+a1tJWSxZ&#10;gh+XuPU1W059kxXt3NW5UM1yY1bA/ixXMpt7h7Pmd2XJNTuluI/LGBI2MA4FW57xZFkh3KJccEnG&#10;01zur3DWSxpG/IO4NnkEU/SL1bib7RPmVx/E/OapJtBNcsjpY5FjESSffyAwHJNdnpMEsMe+JWWH&#10;+6fu/wD1q87gtmazn1G3kT/RZAQmeMZ5/rXfw69amxS6E6qNgO31NN07yRi78xoX91DaTqsSZlwD&#10;noEzWRd3i6jHIs1wZQc4XOaxNX8R2q3KiaZQJD071XtfIN4JtPmY28mcqT3roU1FWTLlZbGvqVnD&#10;HpttPFGGlIwjk/dHpXn3iKbT1mS51Kx8qVXx9ogO1h9ccGvQ9ctyuiRvbSHekZ2KD68muKuNKtdW&#10;0OO4vLjDjKyA/eJ9MVve8bspK8OXudFJodndaTb3lrcicOoYE9x36U3QXkXVksphDPatneGOcD61&#10;kaObnT5rf7KxFvFHtZc/nj2NaOmLHNrazJF8kmdwXjJrF1ElZ7mVpRj5onn0K1ku3ls5E2lseX2P&#10;41yPjfwvLaxfbIIec8leQK75LnTYdR+zwMhmPyuu75VHrWrpul6lfQziaSG4hzhACBgU1Nx3NVJO&#10;Vn1PI/Bd9JPBmSQhY2K49xWlr/iea0uFhtVy23k54qxrGk2uk63MkahCzE4TpmvP/FtzqkFzK5T5&#10;M9QvAoVOL6FwhKne5S1y+1XVb6XzSXdG3ADjA7Vbs5nuHSJ42WQD86ytL0/VCk2pmN2Qj5m7kVVt&#10;tXm+1DzNqLnbuHaipD3TGUm3zM9E0vVXht/L3KWiP3VGTXY+GteR1WKZWAbjkY7Vw3g+xjhv0umk&#10;JjbBJ6/hXodzZWskRuLVEwg5wK8upyphCTmzT028PmfZtytuPzHGCBWpBcSecSIwBGScD071haTG&#10;32NLhyQwO081sRyj76v84GM+orA3i7mvHdJNCcDcAucGs0alFGdpjIAPJ7AVbsY4pMx8ksMqc965&#10;nWbO7W9MUUhZSckHqPUVrCCaZq9YnTho7iDep3AHctQ2XkvMyoSh64zxWAl1cWFyinc6MuWIPAro&#10;bVh8soK4JyQO9Q00ZPXQb4juntrAiHk45GM5rz+5uk3syKwfHII4/CvS7wW80eHA2EYGTXnPioR2&#10;uttAi5HHI6c13YVpoqSdjKW+jUkzyEe/anW2sWlxOtrBdKHbpzwTUWt2EMtiVKmPI/OuY0nSYLe4&#10;RuXw2QfQV2NK1zCd4q6OuuYbk3IR4Wjbd26V1Wh6FvCzSfuyD0HAPvWBHqlv5MYf76YAZuf8iuo0&#10;DWN1t5MjhgTwwFcGIrvaJHK5NXN60hjtXDbBx1P9a0XmiMfmrhv92sITq6HbJ8xPc1Pau4+Utx6V&#10;wOLe5uoJGvY6gs0jRBcEVNJMTIsXkq0bdST0/CsESLE5kUjdzzU1reO7HzPrkmnydjRR1NGfTLWR&#10;cbAAfavO/FPwttrzUvtkL/K3LLiu++1s21d2QOlSRXa9GbI+tXGpUhsypU1JWZ87+I9HufD+sJA6&#10;uIGPBx05ruNH0221LTY41ZoxgfOOv416D4h0my1rT2S4gDvt+U9DmuF06x1DQTJBIu6HPyE8mtlV&#10;50cs6XJJNbC6PqC6Pf8A9mTmQNuwrfw49668R7SJogFcfMOeGrz/AMVa3Z2xhaeHbOxwDj1710tp&#10;cNJZ2bRylyuHXB4NOSux3UHbodNYTI90jsCrgE4pviFW2JcRRh06FenNULq4XyxKgxOOR6Gq/iHX&#10;I7XSFL5DsMsPSiGktDSGo+7/AOPb58xo3UZ6/WvLfizfQrHDZWcrecQdp9B3rUvfGkl7bm0jtZVd&#10;eN27hq47xFaz3F0Z5WOSuTnnHsK2ULO5rSmjzy5tWW2FwykRMxCnHDEdcVkzlt2BXWawnm2qFyFi&#10;gGyCMD16muakXB+7muyDuRMigLlfm3EVftLF5QGUHmnabb+a28/dB79q6jTVGxgowBxnsT6U5GXN&#10;rYzLXTMOqJveQ/wryf0rr4fBd61us0lvOkuAQB2+tdL8MtLsUnk1W+tTdmH/AFVug5kPpXV3Gmah&#10;rN4r6hcLp8Dn5bW2JLY9C55rjqTSZ0Um3r0PCtfs57XUZFugiycbgkYXH4VniPzGGwkg9BnJ/Kvd&#10;df8AAelbfLe1cJgfvclmH4mvMfEenR6DfmK1RSnVXKbW/Gp577HYrPZlTT9JvAA0dm64GSzfz+ld&#10;FpemBHVri6ugrHlVyyE+hHasrStY1RpAuftCddpHAFaw1eW3L+VtR25MYX5Qf89655czZ0U+XdHR&#10;xW+mxhZGtkYqeHlOePTnqKz7m+CToG+TnCY/TFctqGuXE7HeJC56ZHH4e1QQz3TAyyJJlCMZwRU+&#10;wbRo8Qo6I9RmuhK9uzBNzKNz7ep963bVtNQYvUmRMAhlAPPrj0rzvw/f6rPFGYoh5DcHceMZ5/Kt&#10;+8vvKUCZ8lRgLngViqTTNFV5kb8+ueVau0UcSBCQrn759xjtXF3moTGY+bLKx7MR1/Gs/U9ZuB8q&#10;IsaMeqnpVrRtSsryJrO9eFWPO88MB7dj9K64QSWxyVKjuWLSK8vtkcRMiuxAJP8AOjVdF1W0TM0B&#10;RG43Z4Na2m6a1uTe2epRPD3jHUn3HatnVtTju9FEMmxLgdy2VI9CO31pKok7IlRctzkdFWK0mMhn&#10;glXjO3nHrnNd74b1uxO23F0zkn7mAAPyrym6lnjvBbrK0QJySqcOK7rwXY2qeWZLQRgg7ZgOd3p9&#10;KdSF1cy5uWVj0uBfMH7i+JU4ZFA+6famzW8Et1/p2/I5JUbc/gKzpTfLGCFghOQMRtyB6irg1mSV&#10;RbsHnSP7rum3cc4+prmUbG3MzasYdPQCayl84A5VfN5B9x61f36kzK0W37MRyCvIb1zWXpl7ZW6m&#10;dESOUcuBGcZHvSyeLnWFporObHVtmCD71NhJtm5Yy6hbyB/tDFG+9tjx/wDrqd77zP3zukgj4B2l&#10;a5abxI82nvJCJA6kYXGMfjUOkQ69q0BmW5ghj5+Rm/eZ9xQnJ7D5VuzqZrlJjvVmX/Z34H5VJBq8&#10;OBFcSggdNrZx+dcfdebEDHMDLJHhn8t8ZH9KzLrVLKWUqI1QgdxuI9eamTmjSMUz0O5uM5dG+991&#10;u4rC1nxE8IZdzQOvGWIANcu2szWcKTNJceR/tRkr+FV5fElhfSSJDAnmOAGTqD+dF31KUbHTTXt4&#10;9lutdRmjkPzBm27ayJJNQEG4zxlt3DNtYe/Ssy32Et5ylQBgbWJ2n6VPDZuQWtbx5MHLoMDP+NS2&#10;WkNaO7eZGZ83GCTtPDj09qsLqFzFLFG+nskcmQQ5wM496lt7xo1MfkIVPRmTGfp3p0ur3EcZiWAy&#10;8f6sANgegz0pNlJCyRwyqHjt41Yn5Vxkg+orL+yxqW2zH5v4SB1pbzUGmCGXTxGV+6enHccVn3Is&#10;kTz3uZAxBDBSQR6fU1OrLt3Hy2b21z9sY2jxM2RH5hVge+RUena5NbsxazLruK5VtwC+4NZUwhvY&#10;mULIWXlWd8Z/Co9Hs5Wlx5Z3g8Oc7T+FPluHMdi+pWt1HDLFD5ZH3SPlZT6ccGqk8c/nr9oDiFud&#10;xwQT7Y5BqbTYZo7TyJLNUUgugY/ePt3FWrWaVDtktpkc/ekLblI9BSWhKuc7d+H7TUJpJIbu4KMP&#10;lBcBcjt0quug3VrMkkck6SIcgSLyPcMOK7ZYrW6UiSNVfPBYEZHsRUsem2yKZIGlxjlN2cfgeopu&#10;YXOKAv7df36jcxyzxjiT6jtWzp19M4TdAIkJIAcZ2+hrfmsbSSMr8p7FS3H+IrF1TRpoQpVnhTpg&#10;ncoHpxWbaZpGReltEuLVo3WKORjvX5fkz/TNZwXUbZ0bynH93bhh19uas28U0FqZfOWYJywBJ4+l&#10;XXuIT5BhMUqP98M23afTnvS6ajvqSaPNb6hDNHK0kMp+UBgeGFLLHNFexN9oSNgcsrcB/c1Ra8it&#10;brctxtQHEiNzgGrst8iuom2tE/3CRgj0NZttFJGhrz6NdWEbavpkc80Y3R+U4Ofoeo+lYkll4L1C&#10;EhjrGmPgMJst8p+pFWHt7ie6V413QY5lXBYD3FJDqvlzT2yamkkYIypTcP8AgQPStYyZPLYbaae0&#10;Dqtl4qtJcjERlUq2ewJHFTS3+q2NqP7Y09ZcEgSxEOB78dqzrySwiSWX7REN4+ZHX7rezVDFqmnW&#10;ksLi+gWTptZiQ+f0poVzpBc6ZJbBoGSNpY+cNkK3biqVvGWgb5gX7jIwfoaoPHZXIkt5h9muUG6N&#10;k4Xaec+4qpqEerWugSTWvluYT5jqjZYKDyQO9UmxWTRs27SNE8Sp8wUgmuc1C0FrA8zE7sYx6mtv&#10;wjq0WtK0zSorsgHpn0q5qdrExTzEDlWGe341m5F8iOe02FY7SOQ8OwAbjtWvbhI9xC4BAPsKz9Zi&#10;ZVZoQxiXBA7byf5VFZs+0CWR3Pv0/Cp53EiVBSVzYNvm3Zs55OOe9YRi1P7QVb93HnIPStrT5IGk&#10;KMQMnrUd5iKcgkEDoc5rqhX01PNqYd30LGm3rrD9jucsCPkkBwc1dZpo0Efm7gO564rHWPz3yxGF&#10;weuPyqxLG0cW7dvH+0ePzrTnTM3TaMzXVEzCOGNgoB3uzZ59a8p8SajNBLKtu0IIYhWc7se+K7bx&#10;PdTTI8Uc6QwKCzyFSf0ryrW7+ONnjhbe2MNKwxu+g7VtSV2K1kc5eSM0pbzGbLZJPBqzZ/N1PHrW&#10;bLMJHK9/1q1ZF1wD0OMDFeitjm8zYQBfTdjgGr1krJHk9S35VSgdUA43MTxjr+FacLmOAPdFlBPC&#10;jlmNOwFy2t2C+YMjJ6k5zWxpVrIWDuVI6Absk/h2qS2Q29snmKryHBWJx93Pc++K6LR47TcbqWIs&#10;qYxsA5fsKuJkzodFmk09o7EIQxjzKSMfMR0/Kuu02yCwI3z/ADusj4PIH92uW06dG1IzXMbSzPhm&#10;4+VQONox3r0FYJNvlriOdjy+eAvb8aaRLZ1Fm0i+WY/ljZQQmPu11OnuzRnd26GubsIjMieWCTGF&#10;XOfvY711NqAIhjFUtxPYlPSuQ+IEm223KRuUYIIyCK689K5Lx3bm5sZfs8iiReoPrSxDtEmKueXW&#10;0ZSciMACT5uag1m3eOQOG+8PmzVxdFuEuPMaWVm7Iei/j3qxf2/mWmybKnufSvCqSvLQ6aexy9xE&#10;rRjepx/OsmM+XcMu9gN3AxxW1c280IUF92DjA9PWrVlpMF4G+fa68EEU9EjRy1MmAbiDnAFPEy+a&#10;y9h3rof+EdeEB1BdPY81lanZtaOC8ZUN3IoQ3K5myLiQsrEZ55NSQ5dTltx745qaCOO5TYQARyGF&#10;VDDJaTF1Y+vHeqIe9yXDI/3uPQ1Q8Q3UsVk7rncOx6GrYvLWWQbj8wOGU1Ykjt7+BrWMBgR8y+1Q&#10;4tDvdHIaFq923mwTR+WF5BP8X0rc0ybzLjJbccHpUh8OyrlVjYuOncEVVh86xu9v2Yle+eMU20Zx&#10;burmvNHcSKjRuCu7nB6Vo2wZYVyuPWslLhVG5ZB7qTzV9Zv9H8zORtzWU2maEd9DNv8ANX5lP6Vd&#10;0XUI93kykKR/OoLC/jd/LkAx69aqSQKupMAygZ+XbWM46EbLQ2PEOm299bF1iQsB1A5ryTxHJc6T&#10;eBQzqrNgHsa9ms5ERACcqf51x/xL07zrFpreNX5JG4ZGarD1LSszCqnD3kY/hbXFMSlZRuDjO48i&#10;umOopeyuolHynpjjNeNaTY6ohzJKkZMgHsBXTWy3sMxkS6BYnqODXbKNtjrpz54pnoAk+XcJFDA4&#10;HvTpp5yn3wBjsOK4qC/voJ8TFtvZs8Gte21eI/u5C249h3qGnclyd7F6a3+0wu8rEYU/N6CuYvLU&#10;rIi28gmXOCc5rqXuYGs2Cy7XIOQQeR6VX0+2t2dfmGc56VSdmNxMe38PaXJMkt2zgg52ucgGtj7I&#10;tshFrGSi9MDpU8+nbZvOFwWHZcdKsW+wIGjZ94OGUjj60+Z3BWM61jfzN0q7fw61LqkjRWpbYQAO&#10;vpVy5kZmC/KB6Gq+pRXt1A0ZaNkI52rjNbwV2ZSWjPL9Xu9+pDac4JzU0D3cMwkiDAdee34Vpz6S&#10;lrLNM8eT2JP8qzjcuH27QB/er0lbl1OeGiNyx1e9lXZcSqUxjYsYAP5VsWVnGXVoo5InGMFXIzVD&#10;wra20kQkkyzE9COD+NdZDbKRmNMfj1rzq02n7rOlU7q7LNjHJCo+bJ785rVjkUptYdRyDWTGLiFw&#10;CrbMdxV6KVSoJzntkYrz5KTldm1tDmfEmjrFK1zGh59Olc2dUNtISyng8CvUZljmj2PyD+dea+M7&#10;C5guC62+Eb7uRkVvRlrZnNUvT22N/wAL3v2sBl5BPbtWn4lm+z2DukKu+04GcYrm/BEDxsGMg564&#10;7V2s9jb38O2b72Op6GtZRjcqSbjoeZ2139rnHmRhWz3ro7OyiAZk2s5HU1p3fgazkXzbWYq/oTxW&#10;Df2Wo6JKFCu4z9ap6r3RQfKrSRPdgqNskWz0INVrw3UcQEChMDk9au2l19oCSXK5B/h/xqr4iP2f&#10;T5po2G1fmI3c1D3symramfeWMU9mZpFUS4615x4l3R3m1WOFGcit2fV9QVP3oZYZV3R85zXKahei&#10;e+3MQ3QfSuqnBp6nNNptWOo8HQK7hpFBkUjg9K9D+0xW1viOPBx0HavK9O1SWx8qSMAgdj3rprHx&#10;It3MsZRVGMHnvXPWi29Dti48lludZZ65O8y+ZCFAPTvXS2GpW0yBSNrdRxiuNgliEkbMy/MOKvNc&#10;bId8OCueTiuZpFq/KdGutW0blXmAxkNntWVqmr2UxkigRHbHLegqrNGbiyafZyR1xVO002BAXmkf&#10;JHQHpWyimiXduxlzK8shaFQGQcZHWsVLG5juzMzDrziutm8m3P7obieuRzVCaGSU+Ylq6rzxiri4&#10;pGfK7kthcBUC7uc8DFXbe43z+W7hR6eprkbuWaG5KMCAevbini4KDcrkfjmnK1i4S5j0qGaEQqu7&#10;jHNLG1vMxUlG3Edcda4aw1YphZXIbqOetLcX0zsXhYqPfmsHc0k1Y6bWXaEkJsVSeNtc/c6zJbkL&#10;uB+hrkta1i884BpX79DUSy3E0KuGDAjgmtIwbWpz8172PSdMv/t1mNzEHHOD39KfDFJbXBdJmKnn&#10;a1cl4aumgj2zSEENx711EE7OuSynHTJ60NOJTtozYjkcsshdq1fOt5LcKzDOPzrkpL4wq3y9Peob&#10;TVklfarHPuelZtXHHRnU/Z0kfdlGqvrelx3MJ2qQ2PXvVbT7ja+d3GM81vxSJNHtByQOai1i5tuN&#10;keX3Hh/ZelpZNi5+Yniuj07QbM26mG6+b86PHdnc+SZbdedvTFc94bfWLbMktu5w3A7V0xiprQzh&#10;XXwtHWjw27MGMqPxxjsaiu9BCKSSx9cdqmttWmZhG0bxjGT1qz/a8ZG1+c9zSdG2pUqyZjnS42Q8&#10;EHHXNVV0Py/3iFVPXA9a2xcW8zbFcAnt0qY28yjO7cp/h9a5m2mQpyPCte0I3lt+86r90Dg1ijS9&#10;RtNOkjs4XLsCA68EV6XELK5tPMSRGfuoPJqk8Jkt2Q4Deg7161Ou9jFwvY8lSz1a1ltmupJ0y245&#10;Jwa07rUzdWjICpcNgHHYdq6rULUGELNy/IA9q586IrXMjBfLQjIC9SRXTzDVPl94q6XLNG4MbMoz&#10;g44zmu+0HWhBAFuJCy45yelcSuI5BEpAbvitK0k3fu24YVzzi5O43GO7Ol1G+V5JZrc8Y+VvX2pk&#10;KC6sCxba4B4+lV7AAWbwOMg96zru6uNMmj3KdhGcev4Up05SRKnrcbBe3a3MsHPykAEnmt3T5rlb&#10;gbmYFh3rAsZftEskgwuWyFPYe1aFjqTxzGGZcpkBWHOT/SsG7PYh1Ene+hFr0d22otC+5RgFXPQ/&#10;lSaU96iGGL7zDlcc11eo2qrZwSHqVI471V8NQxLqLlgucjaW/UVrF8yKqTckpGHaHUor+a1umkjS&#10;TBZC3GOnNdnZaev9hmFn2qDwc85pmq20EkxDKPMAyPaq7XBWAQ+Ywy3FaSsyHCzuRa5DaMUkuI2j&#10;dDywPBHtUemzzQ3McVpIGTg5XoR6Va1SWK4sVWRTvDDkHFU0RbGMKi5U9AD3rCrGw5wclodfdXG2&#10;VIPMbON65PQnsaxLzKzPEcDuP/rViy6663aK+9zgcHrViGO+1iC4eGTy5gMiGThyP9k/0reNT3QT&#10;5dC9b6feTWvnNP5TnoPUU60j1DS71Jd/mMnzGMc719veliN2+nW63B8uVcKGXoT71rzw2oshIrhr&#10;qIhlz6+9JJN6oXxWTOQ8T6fLd6o2sWMbxpOM7o2wM9wfQiu9Ml3a+B9OvI5ZEY/LIwJyTisQKbwt&#10;NbxhJTjzIs9Peuv165gg8O2unjY0kg3v3woFdHutomK5qyZwVtOmoXM0LyhnwW5PNZeowsYJIngW&#10;VjnC9QTV5tOhjvheRqw4wQP6V0GmNZwuszRrI3oR1rNyszrTabPGGutVht5NPlhmS33HjnArLTSm&#10;Ku2wlWPQ9a9m+Ic9tPZOsOmIrqu/zABgCuD0e+023lWW5mUK3GQen1qqkvduiKlJ20Y6L7Tpmlws&#10;xKqR+K12nhW/uJNL8s5Jm6OOmPSubu9V0q4CQtKrKThVI659K6/SbdVtYbeN/KVeUfHJrzKnmZqH&#10;LZJluw1KYF7Rldgg3YA/CtPT7jc3nbSEboD2pbKMW8TYgDuMb27kVq6fDaSONkff5hWWiZpG424m&#10;dLQSRsVJGQR2rMe6E17FI8xz/EB6+9a2vIkds4ibCKOR6Vy2yNreS8kYeXFyxB6D1rSJu4+6bGpx&#10;t567GDptHTnBq5bfaHgCwAnYOVJrlLbWba1uA3ml48dGNbukaojXxYN8pU8fyobXUybuy7BDf32n&#10;TcNE2DsyeQfpXmpvribUZYbtD50TbWJ74r1FL2TzRIvGeK4n4g2tumpC/tiseV+dfU+tbYaa5rWL&#10;cG4kOs/8g1nVggUDAPeuPfVIYPMRELOTwRzisbXvGdwga38wuucFR3FO8O3FrJA80k6sztwMcgf4&#10;V21Fyx1OactFHqTTDVJ542jDeWzAZbpzXe+GFlgsytxJsdXBLDoP/rVyTags9v5EewFG+6vIP41q&#10;adqxtkaFQSSMMH5+mK4J3l0JUdTvkaQAbWUc5DZrX8yZY8suMrwc1zehXSvCr71IP3kat2O7Ei+W&#10;xB9M1ztanRDVk9q5fAkPPt0rTVY3TYFIPeub0yaWPVTHMwZGPy+wrduZJNysvTuM0dbGqeoMjQuS&#10;pJU9M1bjRXwcZFVTOzrjgZ/SkhuJYgUZg3PWm2U7I1YEGFcM2R1BORUWq2aX1uY2jyccEcc1PZru&#10;j3KwJPpUjxyeWeox3rFiTPB/GT2N/rq6TqkU9oLdipnB4bNdB4R8+1NvZw3gubYNtRj95f8A61dF&#10;8S/CsOuaSbmGNVvYBlXA5I/rXEeF7eezvrcXULwMrHcwPykf0rsi+endHHiIO9zovHR1S01CF7XK&#10;qi4yp4Y159f6zd3En2e+nxtJ3DHU16b4mulngVV2ybgcOvY15nreg30lwblAHRmwOMYPvVUWmtTo&#10;STjeO5m2l7Gl7s6ljxit+8UXFuJJMAKhGQfWudj0K+Ny0U8TAx8g1p2Ty4azk3MV7N7VtLa5kpOM&#10;jm9ej/0I7owhUeWnHasXU4LWxhWFGWVzgySjp9BXe+LIYpLeC1XYJF/eyZ/hX0rzXxDPG1wfKG1O&#10;w9qqjLmNpLS4+1k3OsathB2rqPD8DX9xHbwqx3OEUDuTXCW03zEY5PvXsnwAsY9S8RRSMu6O2fL5&#10;6ZFaVJcqOWe2h7rp+iW+i+C4LOzjSOdMG4+QEscc81z2oStHi5tSqTR/3hkV3l3F5scjLgg5O3Pa&#10;vP7/AE9TqD28cx+YnO7tXA5RmjqprlhYvaTrkOoWbRag0QmHHJxntXNeLdGs7q3ZJlWUAEqducVu&#10;P4TtjaBorpo7h/UfLn1NTadZyaXBI91F5kcZI3H1rNK3UulKUXsfPuvQ3VjdGOOREVegXgD8KoNN&#10;I+GMpOe1eu+MF0/UWZ7wQ2yA/eK/Nj0FeZa7p9nbzg2KzIpOcSgjA9RnqK3g0zqb6mHczOknzH5f&#10;1q3ptwZsIzkoBnk1cs9HfUJPLjyOmWC5H4j0rftdCgi2xXEnlkDlVj6fj3FXKcI6MmKlN6GWupsi&#10;LDbuwTJzmr1teQsgQSx7j1LPyfzq9Noemx4k+ysxC8mNzgj3rE1KC0tZ9sR3I2SN68j2B71nFxls&#10;ayU4q4/UlZwdrKydSAeRUljtyEnglKEfKwHQ/wBaz4kMhAyRjgfLmtq0aZLZbdYpRuBwzf4elW1Z&#10;GPNzMu2ayW82BczRh/ulASuferWpPK0ccjDc5G0yL/F9RVO1klE2FhuCQOGVMrXT6Zomp65Yqzrb&#10;2rK3yhl2CQf0rGUVe5XtLaGXY6RcymBJQbUOwK7jkEHuK9C0nRJ8g20cxCfeOzgHH8quaToUllp8&#10;UE9tEyIMh8hyuK07LUFigC3lxmOHps+TI+velOTtYzim3coX0V1ZkSTRGIlQAEHANc7c+Jr+4ujD&#10;awwNHHkL5YKlyPUmt9fGNheahLaxzP5YGTuTzBge1c7rcdr5/nCaJwT/AAJs/l0rOCuzolaxf0zW&#10;JGVvtBlV26rvBwfT3qxa65aBhELuNfm/dgKS7fhXNQorOi2kUfl8YZyTz35rXtriawjHk2pkZm5c&#10;oCRx6mqcVYyT1N2Yf2g4W3e7SZwQWcbVOPY1DplnfaTceannIN/ziViAfbmqqahMIyJFn3dRllPH&#10;sKuwatdy2mxslM7T5kQIHvn+lYyukbRV9zoodQsLuYrJYSGXaV8xY+CPTIrn7ixKyv5Xm7t+Nkke&#10;B/8AXqtLJcmEtbeUqhdwPmEAj2FUZtUkeTMheTaOVVqhSkaqNjWuWjgh8q83SRMPuhwMe+O1Y01t&#10;oe3ymt0QsdwKNgk+uRXP67r1hvZY4ERupLqSp+tYlzq14580SRrGf7laezlIHNI9EivY7OPyYWjj&#10;RucuevtzUZl3Sbt8TOWAG18EH6V5r/aaOcSlmGOjH+lNs9UmEmyMlTnaB14pOg0NVEeqXFxexxAv&#10;brcIo4kjYNg+mO1RNdS3E0fySj5D8rOR+nesjw7eu8arcTxBsffDe/68V0VzPZNEhe6WXZ8qsjAb&#10;fzrGWmhotRYNLhmlKyX1usgAJi3ZOPStC3tdLgeOJJreVz/eXofqa5vUsRuJPs+nXZIDBmfDY7Zx&#10;UMepXsyeV5aLGCMIkYCD/wCvSsxnY3Ok2wIIMCSBv4h8v0zV63tIkVRbrFGMZJXkFvWuYiv/AC4l&#10;Z7a9Y45bb8v457VattcgtYm8qCRP4ticg+//ANapd0JRuaV+LnzPmtg/+0oyfqKpajLNCqfJciJs&#10;HHmAq34Y4qlL4w2BYzbSsjc5dcY9jTk152wEWKRDyYnU8fQ0my+VoYwuWjMm63kCA/u9xDn6Yq5p&#10;8gki823vkaI/LIknQN9e1UPtczTJLZ2yo+8YTbkfQ1fSW3munUR/Zp3b95E2ACfVfbFP5A0WXtWn&#10;3FZCmz+LG5XHp7U/F5HGY4/LlBwu1m2jFTW0Kw/NuZQ3Ur0qXzYPLAlBUtja3vU8txczRkG4azuf&#10;LeOJEYc44II9RVqOSC7id5E+6QHBIPHYiq2tWqRoEmjk8onKt1KfjWPd2l5YlJbOZZIsnEgBIAx0&#10;Yds0WLSvqa2uw4gSaOR5UBCtGADgZqm88jiK3aSV0x8nH3alsJ5Httxg+zsxyULZDY7g1O1r58Zu&#10;lcKP4weGU0FIgW9mtk3ZKgDlycAfWqn2i3u2c4CS93i4LDtzWlOIGt1b7Wd6LkAoMH2wetZALres&#10;0axOG5bMQU/gR2ojHsNyNK2srXUIDDKXYMOkseATXP3/AIP0yVRHHNcQMDlI25Awe1dVpUjMrW8y&#10;BSRlPQn0zUd5di2c7mPkk9hjFCk0xboxrsNbWqRvfB0ChWlEeSo9GFaXgXUkvIZYHdXaImNXHIYH&#10;/Gsz/hI9PhvkstRt43859qSbeGB9R61OLCz0yQ3lmGRZDtJDFkJzxkDlatrQlO2jMYBvB/iy5S7W&#10;SOxnc7Ysfczzx7V3a6jHdCG4jkV0cDPIOFP9fas++1DT9SMFtqYixsyplOCccEZqPw7b/Zr37NHJ&#10;G1m7fu2ZcgEdBn+tYS1ehqpaGrdzGLdZ+WwDAfeGO/GKztXs2jlRYJgZGXLxRYGz2J9TWhqdzcG6&#10;u/tVrJNHEFiglU7kRsdao/6rZDc27QMQWZ/72epzU2Seo1J2MGa8Fq2Mtn3PNXpLx7dIpJI1RHUM&#10;MSBjg+oobRmZFnVzcK+7B4H04PJNYetl7fZHcWkscjDKk5Jf8D0FPkBuMjQfXPL/ANTKDk/dY5H0&#10;HpVbU/FkKWjB/NVyNoQc7j6fSuT1Oa+VCs1wduM7AefbiuVvbx4CWaV0z3Awa6aVKUjkq8kTT17V&#10;ftE8jahdyKB9yCLGD9a4fU7v7QTtUbew/wDr0aheC4mJBZiOjN1qo/8AvZr1aNLlR5tWpfYrRBlk&#10;Ej889Ca3dKjFwcl1Q9DzWMFLMcA/hWtpSrHEZJMKM/KDwTXRc5zpNJjso33SR7mXOCxyT6kCtzTp&#10;tPEjzXSOxCHylHc9s1z+m3UDlvL+afGBgfKAe2atuHQYYEN2Aqldkt2NyS4hmm+V3MuPmz0B9q6S&#10;NZLdraxMgiO0HB+9z3IFc94TsGVnm2BrgckyHAj/AA9a7vS9PjiZ5Ghc3QiDvI3Xn61RmaHhe5gv&#10;NS+xxZ8qBeWJ+b2NeiWW6Y7lyCTwSc8etcl4UtbWG8MccZ86UFsnuAP/AK9eh+G7KONY42IYkFcH&#10;1pikdHpMKxW0YhYvucEvjk1voMVj6dF9lRQxO0zfKPTj+VbArSG5nIU9KwddiWQOQq7scg9xW3M2&#10;2NmPIArltdmV93lyNHIASme49KxxO1hwOduIFWUlB5eTzzVG+gWSF45FYKR1UVDd6jsldWkBGcYz&#10;0qrbayTK8ZYFRwN3U14tSFmdKWgJp9uluy7tx/vNUaMY+wyP5VJfx/aIxJaTBWHVT0NV9PBlcwyg&#10;qwHKn+lTuO1jRt9RGzbkofQng01tQWVXhkh8xR1DLms2/h8m4ThwD1PalaUwOOhB71SQhtzpkLyG&#10;S1K57xkYOKjuNPgMDRmPazDg9cVbV1MnzY59KdqKssAaMZz1PtTTsytLHn+r6JJDcmaOVywHzBe9&#10;Lod5dgsroflJC8YroJLy2mSSGbI/3eoNcndeHrl7svBqEiBjkMTgY9K1fvLVmLXK7o662mknUSLL&#10;tyODWfqrGSKRWVC4XIcdx6H3p+i2t1ZwC3muBIQeCOhFXLmzW5haFm8ot91wOhrm0uU79Dhbafdc&#10;7ZM4z1J6V0cU5t9PBkfdE3y5Fcj4w0u90NluJWeaPOfNQVj6r4y36QLa3RjN1XAIzWkablsRGotb&#10;noOjxfPI6zbhk9D09qGcNfMkrg4PUGuM8Ja88Vv5mpz/AGYleGIPP/162HktZpBdrcM68ECMZ3Gn&#10;Vom1k4qyO7SQNbrJG2VHyn61DfOtxZtbTH5WHHHSsO6u5rWzMsCtuVMlT3rITXZ5EZ5sKB26E1z0&#10;aLbuROaTsy8nh2KQlI23bTxjpimP4VuJD+5jZhu+8WqfTNUaVSFYIpxz3Na9vq3lssSKMfxH+tdN&#10;RNbCpzSVkchrWm6hvFuqRCRT+DVJZ+DdWmdLiWRd/ZADXT6rdWklxDMjo0uemcZq1c6jeJADbAZA&#10;+7miKqNe6h6PVmFd+H9Tjt1yMt3JNRadp9284Cq2cEE9q6i18TQyMkVxE0TDhiema0oZrSZS0G1j&#10;32jvUSdSPxIpau6ZzbwXluoa4yVFV1uoVl+Z8ewrqLlReRPbsNh7NXEa5o95aTMyysRnoOhqqUru&#10;zJlO2vQravqlpDKzNNJtxxkVhL4re4uQkMpIU9h1FQa9/qmhdSXA571z8NsYzuVtpr1aUUjJts6W&#10;+1aO6P2f94in+I8/hWHrTQxAiNiWAzk8fhT7Y7J92C1WtYtIYUEs7IysoYYatXJbCktLlHRPFX2V&#10;fLkOAO4r0Pw5rH2mNGUlmPrXilwiNfKIj+7ZucGvY/DNtGmmRSRrghRmubEUlub4eTkmdb/aBA+a&#10;M7fzqdb5GGVwVzWbZzrtA7981POqsDIgAz6CuOUEbp3NSC4jbjaKq69p0eo2jR5x6CqkMjqu5ea0&#10;LKXzT1x7HrWPKEoqS1Oc07QX09WZWboTye9UrjVtQs74RBXZB6dq7eZflG4cVTubOCY7ti7/AFxW&#10;9Oaj8RjKD0URdIv3miXe3JHStKSKG9h2sqscdSOlcXq88+nn+JV3AZArU8O6nLcL8zIOOATya640&#10;4zWgudN8pzOvM9vqvkRjgtgBelM1SGNrWSOXuuPrXaXtlY3WpCSRPLYR5ZgOvtWZfaXHIjerdB6V&#10;nVp8q1MlJpNHnFwlotksHG4dMnke1Ytj4aa6vmkXBjznBNdfqnh66e6QxxgKPvZPWrWm+HrlZlY9&#10;j2qVVlbUUVHcz7zwrCmkl0UllH8PFYukeHbiO+Eggk245OOK9g0+wiWBVyMEYZWORRcR/Y1zDGhX&#10;plR+lZOsirLn5rnH6Vocs0oeVmCDqPSupstPt7eIR7Nw9+9WrCfzIyWjVeewpk12I5tqqcCseY3b&#10;SQG3QwNhRjPSsO+j2T+YvfjFdPZmK4+YHBx+dUtV0tnfzIjx3WiE7PUT2OQnZXlYFQORk1uac8bW&#10;jBgDgZNU77SJYQZM4GfrU2nWplt3wx44NazcXqhwqaNHMeIWt5LgqoBI9qqWNisgY7W4H5V0954Z&#10;82YSK+CfX+Yq9pujSIuJI1ODgmlGEmjJTUUcvbaTHuEkh3EHgCrVxp0iIWhjBXHAzya6cabGh3e+&#10;eKm+zqyhRiplGQQqpnhfimLUluf3MY27sgkZzVvQPOW33XC4yOmOB+Feoa74aivF87YEPf61RsfD&#10;sKkiSUEAd+CK6kly6mcKnI2YmjWYvLgeWR8uDiuwg0dUXbJnGOPapYI7G0iCxRoXTowHNNW9mkk2&#10;7dnpkYqZbaEOtd2GTaVCmZFbJxyD3rgPF11Hp10JIcbgeQBxXolxKY4jvBGR1Neba7od5rV8xhYR&#10;pn86VKLb1G+ZtcozTdfvnaNi3lx9MA5OK9A0TUZZYFZm+U/dJGCD715Dr2l6x4fX94kmwD73Wum8&#10;DeJD9nWO6w7HsRW06cbaHVRqRldPc9UtrmZiRMysp6ZGRVLXA1uvmxrtU+g4Bqrb3wa3M0BJXryO&#10;lJFqS6hBLbSHkA4Fc+q2CfbqUrTVrpmARkkAP8Q9aW+l+05bydnc4PFcrNeCw1AqJdoz0Hatw3wa&#10;ECM7gfTpSlqiYpTjctWVpN5nmCTcAcj2rWnurvyQsczKB268Vl2d15EZU4b8azrjUZpJyMlfTFRJ&#10;XJlZaHnkVjdWN8GUMwLDPPrXXGLfbRzIOo7f1rXXT7d2aMJng454FZF5oWqW7ifzpI4WGSu75SK9&#10;SVNSd0Zq3NcxNViLk85IOeO1T6ppEcFna6gJ8eZwynsfrU6Wa+cXk+Zu3vWfqri4P2Vtw2AkLnp+&#10;FUrlqzld7HL6xZobzz7dwPpVuzWH7N5u8IU6/QVXvLeWYHydxbOCPeszUYri20ZmIkyz4k7fjWqV&#10;2KrZtHSXN3Ha6f56zKSe2e3vWZcX51Z45GPCrgegFchO195alyxh7detTWr3Cx+crMFHBwackZXd&#10;rI3v7UW1ZUU4A43LXWeF5o7hdpVGVhuORyK8qe8DSjeAoJrsPBFwfObZIxLAfLmsZ01a5jUT6HXe&#10;I9QSC8itxKfJOAct/nFY13fCyvEaOQlyQRzVTxaZEPmxsHDDIHda5P7dNJOrSSFmXoapU9DoaSR6&#10;HJqd9dSrcNMcNhQBwMVsMs5u1jY42d8cYrltM1CN7QLMoUnBJ9Oa6I3he1WWGfEpGPnXdUximZtN&#10;vVlu8k2yjOH4xSBVuLYiNn3KMqB6VixSX0sziZ0LDpt5rodDuG8sRiFVl67ugNVKFtyubXQzJbcS&#10;X1vIiEHIySPauptbW5t4BJIioeCCetYsyTLM0tx0LAjFaGueKLaa0jhC4mTEZGKicE2mK153ZZuJ&#10;LuQhwzBGI3ZGQatG3imi2u4A/vZ5qJ77fawqsZVSRuftnHeq3lGW/EMcw8werYH4U2tC1Z6jJrYT&#10;Mv3kdGG11bBrYlkZ40MhDSDGW6ZqtNG/ll9uCODn1pbNkulCZUOpxhjioUWtR6J3JBbPI+5QWU8k&#10;AfyrJ1KGSxuVZSxjJ6dxXYaXZ3KzncoVl5Q5yCKj1LRtX+1eebMlMgkdRj1zQ5q9jSKumYSW6zyi&#10;3ZlfzY8En37Vzk3gO18u7hhjWVix47n2r0i18O3bXyTxxRKsowEL9farFvoDWupTu29Qwy245CY7&#10;VnKq0jSK7nzs2gS22qpHLC5b7wIzxj3r1TRbS9axjmX5mA+Tc2DW/rXhaJtNu7i2kzcv8qsRkIvs&#10;KzbLRNRhW1V5A4jUjehI/HFYVJe01Inh0p3RN4O1Kdtcntb7dlAQwI4b2rsLWFWkFzB8qN1SuU0v&#10;T5X1INM/lvGSD7j1ro7C0uvmhjOTnpXNLRjULNi6tp/20XHlvtcp93PBrzE22q6G19FdJJNZyIeA&#10;c16tp2n6i12002wBWICg9RVy60uGYoyxruB54zitaclYbal8j5zlvLxbcx2UPmrPjY7c7T6e1db4&#10;UXWL60SBLZ/PgwsjdyR3/lXdeIfBcN25e2jjgTHBxyT6mtbwn4Wh0a3D72888tk5zTm4KxzTjLmV&#10;ji/E+sS+F9MhuLrDSMD8gOcGvFfEXiXVdZu2kmmZYzwI1r6e1fwb4f1OOSO+tnkaTPzl/uk9xXE3&#10;3wQ0+RT9hvXicjOH5FdNCrRj6ms5S5bRPnHU9xkDqhCY5zWhoHmZdgH8krg49e1ej+PvhX4i0fRY&#10;obOKPU4EYsZYlIdfYiuH8OwXlhdNZXVu6oWwwZcFTXZKpGULo5Zxas2bXhQtJqe0KMDI+bvWtJpV&#10;6rmSMp1JIJ5qzomkusnnJGfLB4I9a1tQa2iI2yZJIypPNec53loa01dMk0WOWKREuO+Mndk1v3V9&#10;bxDCyZftxzWRpqi5lTY3AHOO9Q3/AJX20xZ2S56McfgKjlbZvBWR12mSxyAMzbgejAcg1tzSBbQt&#10;td/UgZNct4Ulg3PG4GOoHfPrXVwzrGwVeEzzWLWpUGQWEizSDd8p9Ks3Eaq2W5rP1nYl/FPZvJyf&#10;nVR1NaImWdSskbA7eo61UilvZk9hO0LAAgg9q2Tcr5OTnFYESkEfeK/lWmFT7IsitlR071k0hpDr&#10;0xmBixOPauF1BrXzHdm+bPSu0vCBZvKc7QPSvOJsT3bkNgBjxnpW+E3ZNT4SVnhlTyRGyg55FZsV&#10;7DpjzWd4BOjn5N/3l9q0WyrKAu5e+O1cn46hkWRLpC20cEjmvQ9nFmNnbQ6Wz1OyjhO+0UxNkZIy&#10;yn61mvDFLcl4FUIx6muY0PxRFI502SHcGA+cDrWvqd+mlovk4uPM4VD1zXLOLTsRGTk9TJ8cG0ht&#10;JbgsWkY7Y0HV2+noK8jv1k84+b949a9Rh0mfUr0X9xGzlMsCxwF/wrzzxBGf7Umxz85Oa2ou2h0t&#10;3RmwDDg19E/szWTx2F7cswHnNgfQV8/WsK7xu4A5NfUfwTEVt4TtyybZZBu6fw9qyxk2kkYuJ6dZ&#10;SyqfLK9MdazvEukFn+02sTFyMkD9adC0nnb42OcdK2Y5v9ER2PJ4OeK82MmmXGVtDlLaZ8+VKpAx&#10;g5rmfGuvJAPsOn5e5Y7SMZCjuxrf8a3bxRMtooa4I5A6KPU15Dd3UYlnu7qTKA8sT9/FdcFzHTBc&#10;pDqHiOHTCwheKS5UndJKgfB9gawrvVLnUZ/tUkImDDiQjOfXA6CuZ1vUXv75ikSxohIAHp71Z0Oe&#10;WFjtkTYeqnvXUqNlcTq6nY6PFcTWrTRFt6fIxOAcVt2mmXpVJj+/iJ5XdhlHtmsvw5bKL03Ue75w&#10;FOG/pXoNh5NtGfOlkTjkuRj8BXFUfKzrpO+xnQeHJfKPkyvg/MNwGR68d6wr7wr5858y4t1VeSTx&#10;gfSuuu7qzkj/AHOoDd2BOefwrJuprNgUujbPz97JH41kqsk9DZwutTI/4R1LRUWLbKwBZX3cD3zS&#10;xCe3OxLdpV7tn5R7Vt219psUckJlMcDKAcLuIHsaxtQ1O2ikb7ND5vGIxJgM3+FaqbluZOKS0NnR&#10;Ymjb7bPHbQ25O5Ih94kep9KsXnjC4jk8qC3UL05USlz6AHpXIaRdanqk72ds0NtGWAbcRnOegLcG&#10;tu50l9Nv1bULaaMlf3ZYYJI7gHg+taclzBySNyPxHrU9xFA1sW243L90bfXitzXNE8QR6f8Aa2On&#10;29rIpHmeYXC59RXNgp50TWpbC/eYgrk1uL4oltLGSG3ubto+QwiVWwfo3UfSrjS12MnUaehxn9lX&#10;MKv/AKRKuT8s1vHsVh9e9Vr+803Yn2nMt2Bh5FOA4/2gO/vWxeeJWuw0cn2xSeMSxhQR+HSsjzJZ&#10;5lMtsWTkeY8WMfQnrXTGhdGcq+oyxvFeaJtPZ0hz8xDE5Hfr0rpGsbWWJbiO+ubdgPm+beCfp2+l&#10;ZAwxRMYCnjaMfpVe8ndgUiWSNc8npj6VE6AoVbs1LnVFtJU8priUrwJH7mlbVJjMBFNcEHG1UIAU&#10;981gLMkbjy/3kgPzPJk1P/aPlrhVQNnLEL19q5Z0zqhNs6G9vvEHlIYPKYgc7x0Hr71z19qGtSKY&#10;cdT/AAgYH9attqUciRremdSBkLHIoUj8aedXsoIysccWGHViMt7ZFZW8jojO5xmqw30rMjQt053D&#10;5frUenlllVCHEPO51Q5H0rX1nWxuX93bpH3Yf5zVW31FGB+Z40bqF4JFdN/d2MJfFuXjZWTL5jfO&#10;w5Ux/KT9QaIY7KCUTMyqwwFbPKkdzitOw/s1rdZY4yqYxteTv9fWnJpWnXAMzKMEbg+7+VY8zNkk&#10;0ammCGVUuVNtbMABmWD5SD6NW9pdvY3UZNxdQydiscJDN+dc5YSfYdkSRmVcHCuu4EfSotT1PUbx&#10;z9k0+SNAcAJ8uPrWEots1gzqZLTw/bRMsVmEkPRi4LD8jWerWscu0FljJ655A9qwLFUs4JZ9QePc&#10;TlVQlfzNDa9Zs3kx5V/4WHaps9itzrhdXRtmWLDr0BkJxj61QFvqBkKiNBH13kkj8OOayoLy4jVC&#10;LqSJmY4kOCAPoetaVjfX0odbq6upVAwNzfL+Q6ZqNS07GnHpN46iaSOBU7tk7T9etbVrp11Cse+S&#10;2dYyCojIYlfUZA59qwrLUHtUIYvEmOGVc7frUtz4lZto+2o2AMeWgDfiKSfkS7s3orGwNwJJIZ0k&#10;diGVHKhuevpVq4jtYZDPuUlBtHmRBmwe2e/1rhL3xjqFq+2K586EsNyOvUeme1Qj4gXRlKLZkRA8&#10;DOSB9apKXYWl9zvbeaEYja4hTJzjaQPrVq5bfCTKq/Z8g71+6PevNZfFFxcSo9qUQFsfMMhvWrlr&#10;rksDpNZXHzhjviKEgHuD6ik4SHpfc7iVLlrctZGOYqPlUnIYVQ8v7VdP9ixA+0tNDKCrKfaorPVI&#10;5YRI8bWU0ozmI5R/qvaodRvLqGJbjBnTOBKvUfUjms27GsSqtrcxX5DqkXc4Y4+uDW5Lbx3NiG89&#10;Q23G+E88dzXNwXT3Vy9us8fmYysby4Lew9ajOoLYyypcWkiRAbhKrnCn3oQO5ZvprqzBcobpT1JX&#10;nH9ahtbiwuZ9sMwtXBw8coPy5HYdxTLHXVvppLWQJDKBmMNwrj27VBfRx3DrGztC/wDC+cfhVoTT&#10;OjgVgI7a5kV8/dI4H4VVvHa3maOQCRBjcuM4z0NU7OeX7MPtLcoQuR+nPvS6lduz+YhBHO5fX6VD&#10;KimY+raTJNYSNCrSxBsqQOYz/nvSaLfS6jZy6ZdyzWd+AE3EYUnsc1soLi4tFmsJ1WU/8syPvjuK&#10;qavZxqRcSRtayKuWXG7NaKV1YQabM2qIYr5IJdX0rmWBjtFzH0yp+n6itnT/ALNb3UlrFJLJpUyg&#10;rInDW7ehB64PeuGvJkcrdWrAXMYIV89f9k1raR4ss72W4jeP7LKUVWRh8rjuF+lS4D57FnUtRml1&#10;Y2sd/JJaxqOUG3dj+8K6C/u49asIdHM8sUpAYT8GIKPXuK8wu9TiXVZVTd5av8zr1INV9e8QC3lF&#10;sFmkjBw4RvlPpz6VDpyctC1KPLqegQ+E/EccTy6f4gspZY/uRu+HI74PSsjxFaeJNFt1utaCTLIN&#10;qyxyiQA9cDHIrkv+Eyns438q6YZAAx1Fczq/iu9uYzH9oJUnJU9D71tSoSeljGrWUepua7rVpIgm&#10;GVmxyFPOa4jUNQM0h3sz57E9Kry3Ocnj3xVC4nJG2P5WPU16lKjynmVazkOeRt5YflU8bBkxg571&#10;SgDM+Opq7CrBjjrXScr1HxqvUnJzwoOKvW9vJcH5pdqj17Co7eNWONqr6tV1jtwIl3N0FTdgiSNh&#10;BJ+6Oxc/w9SK6LSoJNQZdq7DuHOcY96wbKzdmCTMFY8nJ5Fej+DbWKWdLO3dFVBuklfoSO1Vewtz&#10;e8N2FrplobiZ1lnK/ITnr6+9SyandreqsLb2mOZiwyXOeAfaqd3cLcXD2lvMGEf/AC1I4J7fgK29&#10;BtY4YILtmSYKx2P2cjqR3/GmtyGzsfD0fkXM7SSGN4oRlgeQe4H1rrtGW6ntbe4LlTuDKR6Z/wAK&#10;5Oxt4pY1jRmSadAdx4GD3ruNM/0XTI7Vgg8s4UrVEnW2qiVRInKjIGeufWr6AhRmsfQbhfK8tmxk&#10;5UEc1sjpWkDOQh6Vwni7yobhlkZ41/gZT90+ldzKSEYjrivPvH8yPEW3rvHVWFY4hjicHqNm8120&#10;4lLPjABPH51Qayv9+6OMle+KWW+eBscYPVRwB9KtWN+7NuUbcerV5U5u50RSsUNOn1JL3y9hAwfv&#10;cYrqLWYOoWZAJB371Su5VmgLM24g5IqpbzNOw74PANEoqWw723Nye4kQ7WiDpjqRUGy2kblQBiox&#10;JIR5a59wamhi5681m48ozE1izvIbpZrK83J3Rh+la9pK09jsuAFbGKqajG8LhduFJyDViMSC13SD&#10;bjvntWU32EkkziPEUa2c7GKfLMTgjrWJp+u3CS+XdK3UjdjNdrc2NrdSNvRZDnPPeuI8U2dxa6gB&#10;HGAh6k9q1jJSVjF3idFBdzNJHJG26Igdula8c3mOu5v++a4a0v54Cv78Yx8w7YrptOmjmx+9BPQY&#10;4qOU03R0dza2V9pz2k6CVWHRq43XPCWmy6NPAumxx3EYLRyKnOR6GuhWaWzYLKzuByp61cfU5vNE&#10;T2Y2EcP61KnKDsjOUOp8t61rHiK0vP7PuJlMUMg4dOSAehrubLWriPTkLWZQudy4PFaPxL0u01DW&#10;fOZrdIc4nGQDj1FU54bZLJEs7qKWFFAAB+ZfwNexGnGpBaEUKkoxd2Wrjxdq9vbKzWyTRDgg9SKz&#10;Bfy3kyzLHsRjyvcVHqVxIlp5RjDKR97pUNlqENnDHPIkUihslAfm/KiNCEdkJtt2Z0Ef223AZImH&#10;orcVbtri5KM0u5CRwAc1hXuqSX8iyeYQDxgHpVuObZEG83PHTPNV7FNg421Rc0qJp9ZX7Tk7Tlee&#10;K60NNCd0ZLegPIxXMabeaejrJJcZ7fj/APWrZMgkikmt52ZWXAIP9K6VFJWQ435Tb01bW6LNOvzA&#10;YOOpNbWnwQxf6pjtPY1w3hmdo7po2YsA3X3rqraXYxZTkHg4NeVipPmsdELWTNp0OAUHNR3Nql7H&#10;tclT39qgivOR2HfNWFmCoJF5rjuU0cP4s8KvFIbiNgyYweO3rXAX9jsnyxbaPbFe+x3UNwmyRAeO&#10;4rA1zQbW+3IoUE/dOKuniJJmUovpseb2QsDYMsKqW7juDWH4h05jZiVZMZJIBNd03gOaOUtFO+Tn&#10;GOn4Vzvibw5qCWpQszAA4rspVo33Im21seYRXiWl+puEyu7kg52816/4TvmFkFhywABIzniuG8L+&#10;FYZrt11GFiTwdwxXofhzR7HR5XEdxII8fKrYwpretURVBSUTo7JfPT5wUY9wKS6gvIEP2c7+ORzz&#10;TbO8VpQm3jsfWtO2ZpJMcADHeuJ1H2Nt0ZunyXOUWRSrHqMYrVilUNgD5+9X4o42Ac4OOp61BPHZ&#10;sx2SfMeuDioumxupyLUSG43Ntc475zUsu1Rkc56Vlz2zrIWjmLA9BTC8sabske3rTcWEaiki7dwr&#10;cwmOZAQRXGNoepWeqtcQTsIc/czXTw3YK8ZJ/SmXF+sY/eGrhN09hThGTTLNpJN9kVJk3E9zUM1y&#10;iXAj2EADvUmnX8NwMKP16VNcwQSfPxkU513PRkSi73Q4eTNDkNnjP0NTQ267R71lXbrCv7tST6Dm&#10;prW+bYI1Ug9ua55XYRirl5beRJCV+76U9VK9uKZDdOpG4E5q4JonHC4rPYrkRn3GY239D34rMmy8&#10;x756VpXcm3du+7VV1U8rwapITV9hLWUwE7jxxg+lW5r1cb/MBXuawtbuZIoAsfGSM+uKbafaJ7Fl&#10;CF8jtxVOGlxXtodBBc2d0nl7j3yCBTQq2rYhwQ3TIri47ltNvS127LGOvuK1LPxHp9y4S3MjNxli&#10;OCa66VOLRzzqPoad7cMs2W+UdAPel/tJFjwxy392s7VbhVTcxIXHJPTNc1d3W1Q4ckD+dbpWOdye&#10;zO1S88wHaQKck0av8x+brx2riLLU8qVkkKZ4xnmr8k8yp5kUnH1rGW5TTS0OsvL1Ps+Qc8dT2rlr&#10;q+j891jbJGcZ4pGvmnhMcjY49a52W4LT+THIBKuM+4ppXIafNqdLpuoKkpEhPvmt+Ceyl2sqru75&#10;HevOrxLlWXLE59629EmkhiU53kdQ1RJ20OyhFSN3XbyO3h3SYaLvxyKydLa1aQyR5z1reeG11Cw2&#10;XEYJYd/Ss+3so7CQqwGOit7U6VVLRlyTiyp4nVb7SyCitjPPXP0rzTTLaOPUWVY2A3EcV7DPbrLZ&#10;bUTJxXNnSUgnd2hwxPUDmrVSxEF79x9hut7M7y3IGOOtP03y2umfOMjqOxq5YWf2mIqzDAqtPplz&#10;FL+6iO3PG01jOa6FzlLnMXxdoEcw+0wNmUc4BwSay/Dn2xUkWYPhT3Fdsbe5Ef77BHb1qobHzN/l&#10;SKHPQt0FQql1YVKPLJ2MdpgGJEi57jPOKfa3cLE7uv6Vla1oF3HMbj7SW9CD0qBILuGFWcF1GMkn&#10;+dXy6CUn2OlhkAjcbsMR1qRtUEmnQadJltjYVx2UnvWKk0sdyY5BmMHhc4OP6Vd2RCQSxZVWxgMc&#10;kV0czbvcheW5PPYxrcB4nDrjkY4qpd6fDJcLL5YEg4z2+lXo5lUlVOQR34xUwaNgN22umDKuYkFj&#10;bG9Ei2656EAcZ9auX2l299D9nmiRVzuwFwSaspGySgqcqTiluH2yFXjdWB5BrTmsx9Tn9T8KWUxE&#10;UFuqlxhhnr/9euG1PQo9Naazw2zB2sR09q9TubxIEDAMW/hI7GobuKz1CM/ucvt5yOpo9p3NY22P&#10;A73TZFg+0YypOAQahsr6702XMJIJ4OOK9UvfDKTW8gQBSX4UDiud1TwbukUNG2AOoOPzq01IzqUz&#10;n7nU7hhE0jE4OSB3qS2SG83NHAQU5yPSp5vD97C6RxqZFJwM+vpV/Q420vVPs+oW0sfnAoNw4NJy&#10;sR7OVibStJuL2dY1f5eCfpXbw6ObUmNySpT73ocVzGjtqGma4GdQIgeCBwVNd3qurWZ0oxtIPNP3&#10;VFJWvqQoXnZnOoqJIQGJwfmxWi13Hb26sineRyMViQGQPnyzsds57VsX0ULWauGAZRk84qJpSluN&#10;K0mW7Dzb6xZ25cE8f0rFlt47i/Dop3x9q17C5WOyVIWAXGQfWqlrlLwtJjGCQcVm6iiXyvkLz3Uz&#10;QLCFx2I9au2FowYHndjv6VS82OM73+YZGB3zWxBNviLR5R9uVz61LxCdrEWWxZDNJH5UjlyOASe1&#10;UJ2W3Lb43Dfwso71q20No2mefMpjmx84DdD/AFrAlutt15U7NJGQTgnnFabo1S90vaVqV3Dcx77q&#10;WVD8u3PT0rpo/EFxasI5rjcg6DPr25rjbgxWVi11BGHaTA68gZq/e3SjSolCxTo6jasq/MreoPau&#10;OpT1CKs9DuUvIZ4FkWVwMBj81XbfULOOGRZS0qOp5J5BrgtLvHt1MN0vlkLx/nvWvYTxXVudrAEH&#10;BBNedNzhozaE+5oy3izaZM9u25ckdMEY9qdBGFhgd5Ad7ZLgdu1c7fXElgWWNtwJ+YCo4Ne8qBY5&#10;EYKDu+YEYq4ylYJTOi8TJbWCw3MYBllOAR/X2qjY63GtwY3nAjxy6noa5rV/FjXlxFa26r5ceeHP&#10;U+tYcskjM0sEwY7uQvNbKLl8RlWqaHrWn+IrVJthzIR0ZT1FWl1m4+3p5ECSQNxJzyvvXlmj61HD&#10;JGtwjbs/Mcfd966oX/2RBcRHeWXoO4pctmYqV1ZHf3kkf2ZtkgBxn3xUNlcB1XceawNPgup4vMjv&#10;XERHEZ549B6VYgNzbLtJXHYjnNKduhpF3SNyYbj1pIbhlfaQSOxrOjuZXC7lbnvnirY2tCRkqxOc&#10;+lQWa0UkckZjcAg9eK5vxB4R0u+LStbReaqny2K9T6E9a1LKRtvzEBu9XvO3JtPJ65ojUaKi+545&#10;otmtlrEqSr8sYIKn7pNRavpukTXbTPb7ZGUqWXjntXdfEK1S2CanDGoDkCU46H1rzrxVqy29r+75&#10;wQSa3g+Z3QuTl2KMcc+m7mgdcjPU9R/SsnULpbmUzsrb26+mfb0pJdat7mZFD4L9qqaws8NofJj3&#10;A9vSuqMWK99Ebmgak9tKiEkrkck/1r0G3vk8lWchj2IPWvEdJ1aRz5Lwv5idTtOMetdn4b1lnURz&#10;sWjU4HPINRUptakqVmdnqWrQi6RbdcSKMkYrU0rVoLqZflWNscg+tclKjPcfaEU59R3rRspl2KMK&#10;Je/HUmuZtGzl2OxVsMWUcMc1JIHVMxH5e4zVS0mk8tQVYkj8BU33raQjnaOlYSY73I7q9T7DPHuH&#10;oAfpXBfZ2VnkD8ZPBNT6jdSG7ZY5ST/dJ4NTOsbQKyGvQwlPlVzKbvoVbeRvmWT8DVe7tVuY3ibk&#10;MO/SrO5N2G4P86eu37vFdq0M1oeUa34fuNDvTex7hAGJJx+lbHh/Vre8v0urnbgxgLuHT3rtNVsV&#10;1CxltZCDHIMc9vcV5Lc6deeHbl0uyZLRDhWVe31p1IKav1E48vvRN7XtUmNvLBAxjizhnHBP09q4&#10;i5sXZPM24Geo5rrwo1a+ghtX3RBAS2MAVU19YxdG0tmBijG0sBjJrkT5WdUFzIwPD+lNqGoQwAcF&#10;uRjrX0xoFtbw6ZbLF8rRIqYXgdK8l+HmlAXSzYJKLwT6GvV0ZhY7IVKy5GD1zXBWqOc/QmraKsdJ&#10;Z3JAK8Bl9+oq7qOoRxWbbsfOvGex9a5bSrmd5WWRW3IcVn+LdWjSNg4aSRgRDGrYz/tH2rPkdzOk&#10;7sp6vqZvJJrCyby7YgteXbnHHoK8o8Y6pbTXr2enbvIUbVLd/erfibXJ54vsMMoaPksqcLn+ZrkJ&#10;2lDEleR3r0KVNo672ITD5bDzOp647VYtGCv8gGfQmqE8zu2N2ST681YhtJ0kWRZflwCGQ5xXSttT&#10;GT10Oy0RtRlRZ1twEThX3AfnXRafdwyIZLyTc6/xKcgj0965rTYbZbFBeNHPKPmxG/3PYj1pJbmT&#10;dss40ihx9ST9e1cFZczO2i7LU7C6vIbX/SIo7VueC6/Mc+1Zct+Lsi4jXBU43qB8tcbqDySHE9wS&#10;3s3FVrNbz/j2hDBJGGCv86UcP1uXUr22O1m1S7uo1sxdYiikLBsKcZ9SeorQc20FmrTvAxDZDhxj&#10;PeuNXQ5mfcNVt4lUZKkc5+lbGm2zRKI/MV5VOVLDCBvc9s+9a8iS0OdzbZNdX0NmV8m3aTzQWT+F&#10;PqOOTWlpOsai0Pltc3Mdupy0UmXjH0LdOtR3bauyxeWiXOeVWGLdz6Z7fWrdp4TvdQ2pqd75ExJZ&#10;LYseRjOG9PYVtCOpnOSLkGvWrSRx7nkAJG9nAVc9DgU++xI5jNg90oJ+dmKovuKx7fQrbzi15I8N&#10;spxuxj8AO5rQfVLXyY7e1gmSNeDJ3J9wev4V206Xc45zs9DW0yzeMlAkMYRdxDDKhfX3ovDb3X7u&#10;GJ5B1G5iAD7VmabcSbyMsQeSSav/AGqXB7R5x1PNdKicvNdlb57djHiEIe2ckfQ011Ekb7nRgPXJ&#10;INJcMRyNpB7c5rM1CSRYyT6jjNY1IXN4Ssxs/loW25PuajgmaE7mVPRVI6j8KgSMytmRmTPT2qcW&#10;N6UDxyfaEU7fvD5fwrgrQO2nK42awkupDLvaRd2RvbnHsO1RSW8SIF2yeaCdxbGPwFaOl6fcMoiu&#10;hHhzgOZOefapLjTLK2IMd4JHB+6xwPpXK3ZnSr7mBJmQ+UkYlx1O0cU6DTH8wTfOvOOvT8K0rm4k&#10;hkAt47dEzjKrk+/NV7i9uWYm4iCA/wB3+vpVJsHa5d07yIrhYbiJCC3zPHJlvyPFbqahZwxeVb25&#10;3KSGYnlvfArgLu6MbBo5cA9xzmopLiZX83dKwPTD8fjSnFscZJHoj6xC67lkAXsWAUKe/BrK1HXL&#10;iaJ44ZC8YUgBCAp965aO6luTt2uVUAkYzjNXWjtlALSOcDo7BB+n9ax9nZ6msZ9jNumv751U3wZS&#10;fu7eK0NJsbqWZY3Rx5Z+Z1GSD7VZRba8jdltxK6DHKgZ+uOo96iku72AMsUyxwtgEIu3itHawru5&#10;rjTbBlD3BlkKt87PJtHHY1PPrMNkTHFcJDEQAPLOQfSuWbVDBISr7z2yM/pVK5kmvFLRusgHXgLi&#10;s1S5tyva2Oln1wPEdt2WYnDbs4NRRXOnSsFurhrZm6mMcgeua5A2tw2xX2BS2CGfkD1rVtopkjMU&#10;kO4D+I4bP071qqCiZ+3bNSWzSK7/AHbJcEkCL94fMbPtW5EklpEYY7VftLNtZj/Ef7ufaneFdOjt&#10;wdSuJSrrGQjBeU/PvRql1GkvlLIwMhySDyP8Peomy4dyjJeW9tIySR5l3Ycx9jitjRfEmo4WOzuY&#10;VCD+KLcTj2Nc/czW7sYIjgAfM+BgH2qeNbX7N5EfnW8Ibe0zEeYx757Y9KlpNDud9b69cNEkWp6h&#10;AmeQU28/h0pbm+uIovOg1KBsH5SBt3j39a89W4a8LKhiKr0JQkkA1GNXt4ZvscjFkUkBGOfriud0&#10;TeFSx2VxqkdxcGC8jgRtw8iaMYOT6461rW2qslwsUpiCsNpZlrzW6li2/aN5lt5TwrDJjPoe9X11&#10;iJ0+yzsWHDb1JD49AelT7J9CnUTNfVNwu5lkjMYB+9tJUA91IqHT75onjs7nfKjEsjFOAO1XNIu1&#10;vLcx7ZpnjXAcrg49DVe6t76J2g8y4RHG5FVdwT3qku4cxvWly0bm0uU+Vvb1qNbpYrtreZA3y7lY&#10;LnI9DWLaX8jaYjXW9mRdkhDjAYdyD61Wl1BTqCGOXAKbeCTuH19ajldy+bQ6h/OtFBtYY3iPzwuh&#10;yQf7pXqMVrefZ61pokuAYpVG1wwx9TzXLR6gXuyoDxMu0owHBrQfVbaLSzczbQ7nDsuSM9O9TZ30&#10;Fcytf0iDSVllZneIpujKnI+nHtXF3hjWRX2ui8bS5wa0davtRuZ5EhmVoOuc4VMd64/UNWmu40iZ&#10;iHVjkjoK7aVNyRy1Kqix15rT27utuzDzkKykr1GeKwhqt0kjN5jYOQR2IrMnnmjc73JCs3BOcjtV&#10;czSMxbiu2OHSOSWIZeuL2aRsuetVmuAzff8A1qs0rsnSmIrFh1rVQSMJTbLyvkf3vrTHO0Z70icL&#10;2zSAGVwOcUySzpkTSSb+w71rLGqI3fuT61WtdqoI0Bx3qyM7efoKHoAx3fbsjB59q0NPVQPnXEnZ&#10;fT3+tNs7OTYZFwV67i2B79atwSKo8pShYnlsZ/WkBpabDbyMoPmKe7cYH1rrLS+tdPsJ4LcbnYBS&#10;ytx74rjrW4UbY4grk8DA61u6Jp9xc3EcbK6hweSOgHVj6CnYjqaumzZRIrNsxSEI2xTkZ7c966vw&#10;3Hdy3QtQ0jx26kbz91D6+lYWjCK23i32GWbIiYjOFHU4rsdH3QXdnYxM7JJEHuC42kseg+mKtWJO&#10;h0G8Sa8SOAtLLDFtBP8AF716SkKtFAwUDcobB6ZI5rz/AES1t4Z7gRDmNwofua9BshOthbiXGI+M&#10;nuKaJex0ulwKttGrKCw71ojpVHS2k8sLIuCBV7tWsNiJbla/kMcLEc15n4xuw7SBkVmQ5wOCRXou&#10;sndbmMNsY8qSOM15V4rnVbo+YAlxg8Mev09a48RPUqMdLnn2r3bPdGOKMnB9O9aOm7p0G5NkgHTv&#10;Un9pW81wVMUYkXgkL0qWXUApUMF54H1rk0fQ1jpuVWvLm3uPJmj3AnqBWpBPbggldj+vpUW4Tjt1&#10;71NJEJINu0ZFZyab0HsPivGknfyir7eMjqRV+0vkb5ZPlPqe9cdceZaTZTOeoNa9nIk0Y8zJz1pS&#10;jdFx1OnKQXCYzz6iqu0wh4Hwy9ATWdDIyEeS5I7c06e9kUgTqc+wrF02txSj1KrWaW0jFAQucgDp&#10;WX4ltxe2kjQxlnC8HoK6QPBdII9u4eo6Uup2MU9mVh/dk8HjIqdiJLQ8ce4t7diZ0IwNpUjrV7Tp&#10;lV0ltoXCd9rHA9zVzVrBrW7KiATDvlMgVma1q15a2f7vCKvVUTkD/CumEOfYiMtLsvX3iJbPVY7W&#10;TBjk6EngV12nara3Nq8LMwwOh5H518/+IPtV20d3NLNJADnIbJHNdBZeNrOCw8i3WWGZE2NI/G4f&#10;1p1cI9LFRqaO4ePbiw1HWZLNbqETxfwOcMw/rVPSLRI4HjyhaP7m3k59M+lYs1i91ra6mIZJW67z&#10;0K966jSL6G4lTT4pHtowu7zQuAp9Pxr1qNNxgkYQVtWRSTfu83W7A6Ar0p66IdUKLHtjON3++vtW&#10;lLapewtDPcSOwON1bfhnSZbKEKJFdNvykHPBrXlTKSu9TnYdJhsYDuiO5Opx0FR7FlOI/lbsK9BS&#10;3jlDRywLIpGDmsnUNBtzIPLAj9SBWVuTcT8jjYtLvP7UikkhdbdvvOG7euK27u+SxgaFGIGPXANX&#10;57O9t1Usu6JTww54rF8SxSyRkwwvLH6qOR9armUloSrpGn4N1iPLxzKpdj19a6+K4LONiofYd68d&#10;smENzEsgeCTPDluADXb6HHcx4kZnkQDghs/jXnYiCTudlF8ysdk00qD7gx71oQzGS3HGMisGJGu4&#10;MeYyvjgk1PpUepWwkhmu0lAOUOM5HfNcLQ2y1A95FNt+UqfWtZFkYB8r07dqx7uSf5Sq855xVmy+&#10;0gb/ADCV7qRWbJTtoaokwMHAI9akeG2u0KzxI3HPFUgzN1bntUIu1WYqX5XrzipUH3BSKl/oS+b5&#10;kLRAjou0ZIrkvElw2mAvtHP3twr0CJX80Mqk96o+MdHh1PS3byl84c5x1rSM3F6kTuloecaVrUV3&#10;LI0LkbSAy+9dTb3k1zb7Y3WOQevQ1wq6eNLuZH4A7g1fsdXbc3l8YwD710t82xpDVanb6dfXkTDz&#10;MEDqM1YnnjY7kI31zFjq6yymPjJOMH1rWhkUuBtKnPGazcS+RNGjbMzyAtk1ak8uaTy1UZ9Kqxs/&#10;l/KqjHWrFijGXzHGB9eM1F2R7NIgvLG4hG+JQw7qKytQj81OBg4712SyrgAnAqjerbCTJA57etXG&#10;r3B6I5izha1tmlyemeKt2FzNcNkL25Ga157KK4hwhVcjp61UFgtmu5SMgYyO1TKaLiUkkuo7sqyA&#10;Lng+taaRyeX9o4PHAHFZN7dBHDM3K9BVixvlkh27sZ6rmjmJjqXNNlkmkKzYUjkCta3ijfIzXLLe&#10;eXc8NwW49q3LK6yo2ke9BSHanZy7WZGAA9ay1MkeN/41tTkzIQ7Eg9Oa5zU9L1Lc5t5D5ZHQjNXF&#10;akSVncq6pNFJOsfBIPT1rb0mDdCEG0LjsOhrkZbG5spGmkVmYjOTUmka1c+cqZ2kdj1PtW9SHuii&#10;1fU0fG2kq0DSyZOBke9eVxX8sV6YYCylDg//AKq9ugmjvrZoriMMDkYPasU+ENHjuhcJEgYtye5N&#10;Z0qvJuZui+e/Q4ptQvmjCTSk8DryKdFKtz+6bcVHzMQK6/XPCscsBMJI6cjqBXOyaXc6esg8ssX7&#10;1sqyZHskm7mfP9jLZRgzp0BODitC2mDwFozlAOcHpWEdM1K4kMkqKVHc/f8Awp9jaNFKfLlkVs4I&#10;B6+xqHLubUqV1saF9LIsbeWxwBWdpmyW7zFhjn5mq/dWN08JjUHnuOn41o6PpFtptqd0gZ3+ZmNT&#10;GSW5fsveEuYZJIN69RUuiTMu7zgAB0z3pBdW7OI0mByeBUmo2DLatJG5JA4FZuVyV7l5I2YL9WyE&#10;wAOoNZuoakPOBMgIzgetc1/bdzAGgVcvkjHvVCT7bI/mTZCk9AMYpwjqT8Vj1LSbz7RGsYwT65pd&#10;QtXUbwM965Hw7czLGoVicdfpXTLflrco7bTUz0ZcqaeqJbF92V8vy/cdKLmba+BkDtWJb3N1HdkR&#10;7pBnBxzW9b263W3zX2N6VEothFN2KaiaUFXYMfUDFRXGlXBG+LO73roYdPt4iGaYbfU0XLFPljZX&#10;XsQalRaCSOTudH1BgNh2Edc85FOfSgE2y4+mOCa6WFpG+VmAb3qnfSLuCsPmzyDWydyGrFDxFoFs&#10;1nJLbqUfOSBXJW8MhcQs3I7n0r09Jrdhtf5weCM+tc94i0wWhF1EEKj24xWtGXRilT51pucxcwyQ&#10;8KccZyRSJeeTC8M0YZs5BYe3StSW8gmg+dQpB/CqrLBI6jCsCMCvQitDO1iKOTzrN7iEMoR9rD0I&#10;q9qR86+SdWVonQY46/X3qptYRz26qwXIyFHWoRczQwqjACMNnJ65qrDWmorW+3dvxICO3ai3SI5O&#10;7ay8c/yrQt2WaJmjXDAU1bdWiJkXDZ9MU7aDUr6mc0iCbYyE89RVXVHEaENGWBPYVrSwN5hcY6df&#10;WoZYQ8QPrxRZlqRmaSdOOqW0c0iRqeRuHFXfiMul3KqtqI5RHgblGefb0qLUNIhnt9uRu6hvQ1zN&#10;1a6jYyDCmVd3BHII96lQd+a5ftOW7NCC1tV8NT3d0wcpxGGOSD6CuV0+83TZkYlM9+a3NUDLLCZU&#10;YxnDKo6A1nX9nB5u6yRgZRwrYXBq5NJWZEI80bHTrbqmlgBlbOCB1xVMBWiPm4HbGag077QlkllJ&#10;DKzOcK69AfrQ2mXUTq1wcL1Ck81y+83ZESWiQpkhtokQsMDpz0FPe5t32qsg7ZPpVSWMzb4GjUHG&#10;AB39MUsdhtswsiGNwTnNN02lYaelka9lGHUkt5pzuBPb3roYmtfsiMs8fmH+HPP5VmeBYnG+Zlyo&#10;+UEj7w71q6jYaVNfj7PNtZV3dOfpVwpJMypq6bGTwmS3PzDPbHGK53Wb8RunnOvynae22ugu3Kxs&#10;oY8Dg1x+uaU+pHHmFBnk55rpilY1WiLCaom0hJlnj64zyPrVuC6F9AWjfhTt2k9K5c+Ebq2geZLl&#10;pCeu3IJFRaVdXVneJbvIwJfH4ehrmq0numZtySvY9KuXe40qNXwDEpIOME1i2V5fWZjFrKpXPzbz&#10;z9c1Vu2urWT7QLhzERyh6dOeK57U9XtkaT/TFAJ4x2rmdLnWqNJLTU7K38QJa3cxvIVY7SVYnIrn&#10;PEHi1NSuClqFVumB0rlr+6ZposXr3EcqHYTxg9x+GaTw1prXeopI4LQI3zHPvShh1F8zMZ1HBe6T&#10;SNfTa1HYq7B3+765PvXS6PpniHSbuSea3lkiIBLgZArS1bS9Pt57e4ty3nDB3HuPSvQvDeoxzxL5&#10;rK/GG44rSpNcqsjJxbl7zOX8N6dNrVtJcXMLW7KT5ZPFXduoQThEmGwDYV2gjNdfK1uqr5O3YTjA&#10;rJ1K3VbozRYx1IPrXM53WpuqdlvqaWjXjRsI5IxGWXnaflNakU0EqbcBsmqGnrDNCrMAcEBh6GnR&#10;wG3Y4csuetZWKjotC2VCSGJZGDt92run8AxsS3f5qqSR5mjm2ZK9COtXUBxuUHNRIrce+GO9cbl6&#10;4NT2bAsuWIPp2qkYyX3qMZ64qwnyXUfXYevsazkN7GvJa2l9aSW11GssMgwynmvIvH3gO/iE6aXE&#10;LqNslF3YIFetwNknYSPWnFkmTa3LL0+tVSqODKhPoz44uNP1Cx1n7PdW8tvLG3Rh09q9X8NjRtU0&#10;0CRFa62gEFq9I8Y+D9L8SWpE8KJdIMxyqMHPvXkd14L1DSbpmEjxsDg7TXp+2jO3cUqTi+aGpr6x&#10;pi6bpjSWcShhz05Jrzbw7rkLXM9vOmx95Yf4V6dp2n3FxjzbmV029GOa808V+H5tP8SO0FpIsf3t&#10;4HFaqanG3UVRNwvHod54a1WTz/stwxaIqdhNdJpS20t0u5RgHGfevNRqrpHGsEZXYOQRj8K6rwrq&#10;yylZJAEIGSM159aLjqLmskmd6k0fnOkBIReOvP4VFqc00cDNDuJ6YBxmqeiXdnJLLIkiSc9Aec1u&#10;lIp0R1xzwRUQjd3NOdPY87Ol3BnM7eYC3IG0gCpIG3MYWLKydRXorRxR7VePI6Z61latolpdanFM&#10;kgiB4YAda6lXtpYjl0bOURdxwMn0qrdTLbjdIdqjqSeK6fUvDF3DcK9vjaVzuHQfhWHq9g6r5c8e&#10;9iM/UV0060ZEWuFlJBNDjdnoVwetZuu6RDqVu8EyjaRgr1Bp1jtimG1do9K2ruykSIXEfKkfrW6b&#10;QQfQ8v06ym0mO52x7kRxESP4QelVYrJnnWMgsCdzMRzXWavG6X0ibfluWUsAOAQtO0mwDzMxXIxj&#10;3FcVeVnod9GCtcveE5rHT9PaSaZVYHGzqfp+VdZBf20ymaEOVUcE968x8UaKkN2LuOScCQjgMdoI&#10;9BV3TdYvtKP2OWJ2hcZV+ozWX1ay8zir8znfoejrqUsdlJcNC25FJUqOTXmnii/urqVbaIf6VMDu&#10;Y/wL/Sui0vxPG9u9nOTuJ5CKc4rltTu44rW9uNu64uH2hz/CuelKnTcXqXRehx16Y4ZCqK+xerEZ&#10;LGqM8yyKwXIPUE8Vq30G6xDF2HPX1rGlMajao5IrtjE0cjOn/wBZzkfStLRLgKPKY7SSeT0rPuQS&#10;MqMdiOtXtEtleZdxbBB3DOPyq5LQjdm0t75Z8tbeNx13YHWo7zULpVbyyLdW7LjmnzSWVvEEtoJG&#10;k5zKT/SsosLkFmkbaPu+9c6imdHO0tya3t2vJctMflG4KFzu9a0LSRlmUJJE0vZRyfpWTNcERpDB&#10;N5QBz8vJzU1ja3eTdIhjHBLhST+A7VTiRzXO/wBBk0+a2ljubNXuMbkYucp9Rjmrhg0+83SDU43w&#10;oCo0ZQfQDvXNRyXotBA9zKyj5gpYZOf1/OpLeZrd4/tDLBuO5SQC3B/T6Vz6mltDtIp7XQbZlKiO&#10;ZsDCHkZ6fSsDUdWeS/bE8iqODIh+Ymo7O3hv2N5J5zN5nmSFlJOPXn7tZl7NHNdOY5IdpONx5CCt&#10;6SMp6R0LX9rzSyLFKkrPn5HlOT9c+9aTm6gwjOWyo2qU459qzYbaDUIhH5pKgbWZlIBA9CK37bdF&#10;D5Udw5jC7eTn8q9KlFtHBUdixZtIluFePPQ7TjB/wq1b3Sspjm2tkgjAyB+FZRkiiUqe5yfXNW9M&#10;3SkrI/lREbhs5JI9TW8tFoc9jau7K3VB50zQf3TgMre3FUBCuw+WjPj+NlwCfY1ojUbOG2Kxx85/&#10;5afNg47VlS35kOwMf9oKpI/+tUN6GkZFKWIIN8sUYI9Txj61m3ck0spSFW24GAOFxWpeFXC/Nk9x&#10;nPFZ95P5KllYqBxheK46yudlOVkZbpdSrh5ygz8q5wWGeKtyO0MCeaoZ3HzEdD/9ese6vZGbci/O&#10;erHggfSqct9KzfvJgzEc5TIFcTgdUZmm88o+dcgkn5d2RVKaeaT5fL2464NUHvJJHAVhweSRjNWZ&#10;LiCOTcrEoP7yncKFFobmNiiklYCMfKejdq1bW3hW2H2hWd8ED59qA+w6mqa6vPMdvloYyCMtw3Tg&#10;jtUCTsZPu+YRw2Tzj3oldji0b0MiLEIo/OOfvAHjPsByfxqeya1tt0kkJfPdjgKfU5rFk1KOJVVA&#10;sLgY8xSSfyrOu7/LfvLgy8dSm0H61nyNmvOjob3xChkwrBSuORGACPw61k3urrI+POZix4/d4H5C&#10;sidi4UxyQuP7qAjb+dWNPlkgBZcK3QnAxiqjTRMqjG3Y86Xlc8DBPpVlJns9PlS3hUztj94TwF70&#10;kHmTTM5kUcYGVGK0LW2njiaYRtKBjcSQAPQVpZGSk2P0ayDIJLiTZGfvyMOWP+yO9aLXFnCIhZq8&#10;fB5Y5dsH71RW8tnGqtK7SBVJZeBj2HtTbK4k8x76VIJJbk/6MigYjUcDFZS1NIo6K4vZorK1t/3r&#10;TN80vmEccdx61jaju2yPuCnHzMW6L7U5v9crX9wzXUuGc54A7D/69U55WvLlxGAURSBzngdSay5d&#10;TZPoEckNrEN7AlwD8wzn2xVe5vTOfLXOOmAfvGqWouWlMi7ztXA9qsaRF5Qa9uAP3Y3KncntV8tk&#10;K+ti5ezXFjpxhQ+VKy8emPWubs7aW4ulYzOz5zz97PatqZpLoC4nAMkvzY7KM8Cp4beSOLfsEYU4&#10;8wjn8PWiDSHJXLVtbyLCVeJ5JsYKMxHPvWraafp14YbNrWWB0j+bDFtp/Ht7VmSNNC0bxyvG5x87&#10;kYB7Y962/DWlhme6ubtpmLbkXOBn1J61EnoVFFnw5qraXfmGa2byyNjb325B6GuibxBsmjRYdoQY&#10;zLwQg6c965zVNPa+1W3QyW0jAguVB+UdgxPetoxSWzSzG3jnW0TamQMH2Ga55x1ubRYzW7WW406S&#10;VRaiOV/NaNumPUe4rP0pLNraJbmGEq3zFx94Y6VFdap5d+kkcXkAxdByN3r6Zpt5qVnHbLcLGsk8&#10;bbTIg53HsanVaF3ubsOnyzBbi1DLAyl0RjgEfU81z2sXt5a2rWN7bWmI3ErbTuDn0NV9T8aEKLb9&#10;4YguE29Se4+lcB4juFadrgXszSS53gnt6VtRpOT1RhVqKJJrmrSS3EitiK2LkrHGAB+Fc1dXXyOq&#10;MSc8H1+tNu52dQXOMehzxWfPKdwxz/OvUhTSR5s6l2I8xxhhuPTJpY8t0NR8sQ3QVNAh3ZBwTxWh&#10;kOKbRjkk0Rg5PrUzrsT1x3pIhkbuKkpCBW53cVc0+PLE84A/Cq20u20VoRlUQRoMgDk+tJoLoe7j&#10;hV4HtV6yVpHHp796q28TSHceEH86vLtDLGmN3ftis2UEzM0gXlUB5x3qwqIqJHGCWbAHHU1Ja2jT&#10;TrGCAufmY9h61uWtvBZo8hiM8gwI8nGKEOxb0DTILWEXFzky/wAEScknsM1sx3EyhofMMbTEB9vG&#10;R/d+lZVu0kNqtxOw3k4CDrzWroMNvJcme5V3dCGKhsA+xNaIyZ0vhvTWkjiu1jjWN5DHFxy7d/wF&#10;dXdQ/Z77JUSvtAYjuemPwrP00yPawQxNskTLYU4Cg/y4rY1SEPHGkWQix+WCo5Ld60Rk9zW8KxrN&#10;Pvk3LHIxUA92Hce1ehygOsMbHHzKOB3x1rmPBmmBLS1gbPmQIJDn1NdbGrNMCeGBzRbQb3OgsIvL&#10;hXPXAq12qOD/AFS/QVJ2rWK0M3uZ2ruvkPGwyduRXm+vraXzbpLcGSL1HNeja/P5FsH25Gfyryfx&#10;fdQi58y3kIV+dp7HvgiuHEJqRrC1jAv7W3ilaZIFU9wOuKoXl1CY9zBdnr6VrTE3lsIxgSH+ICsa&#10;7sXt98cibo27+9cnPdGrVh1rdMZAIpAc9BVua+kt2PmxnaRxWTY6fbo5f94oI5G48VPA9tbu0chk&#10;l5Pybyf/ANVSoJu4Nk09/p9wVyQw7spAx7VoXAtlsTJAwHy8HNYNpb2aTt5dmVRs/Kxzgmtm3t2C&#10;BPlMZHanswu7E+iyW7R/LJv396PECRtamNLhopEO4FTzVcKLWYRw4yeWHtUmoaelx5Tib5GPzUSj&#10;dkq7RDo91cQx/wClLlD0kA6fWteKa47OCnXHtVf7G0SKibdo4GaikuZbe4jaIIVJCspHNc9Sy2Nb&#10;GX4h0+4kmM1i5kaQfdHOK4bU9L8QWdu00ll5q5Pyle1ek3+oTWchxbjDHIYdq5a/1W9urt0kbycn&#10;1r0sO48uxhKOuhwd7a3V9ZCG60tYWlG390cAVyNz4P1C3uGjm8uMLzndklfevX0U3SyQTsPqg5NX&#10;o/D+jy26Tz+ZJKo5Bbn8q09pGmEoczPP9G8NsmmwGG4a4RxywHTFaFnocVtebvtKOTjClCATXoUB&#10;hjsza20PlxhehXnFc9amQ6vJBKmUycfL2/xoeJl0RMrJoZYaPbXBm2TJAWIyM5Ab+latvpeoQssN&#10;vcQsueSR+ldJpVjp6xl7a2HON6nufWi/kkhcH7PGo3fezxin7dtaCatuR6Zo8yRBppY2zyeDSS6S&#10;DOP3gKHqDV+G4ygKP8pHGO4qK6Yt+8z93k1yzqTkbKMdCPWbFY7BisOVA4xyQa5ZIGkuSYo+X+Ug&#10;iu0SdTBnOeOeazjHHG8kiHAcc4FOhPl+IdRHmHjXw6FuftSoTwVZRzj3qbwtDe2caweXJ5eMDuMV&#10;6HHBYNMPNwzEfxDg1dj02zkAaMFCvTB6Vy4jEq5NJNXZyenx3axs0iuvzdD1Fb1ncAKC6FTjByMV&#10;Wmhube5dFO4Z+XdUQubh5fJl3YPr/KsdZK9gUzdi8h/nVkPHQHimFo4XCrgZ7VlrD5bhldl7YzUv&#10;ksxJDEt60o0x3NIKP4sde1U76FFl+0IpHrzxRJBKiZjcsf7uaiNx+7MciEE8EGqlBxEzR0rUoGUw&#10;gFjVoyCRtp6GsW1kjVw2zBHSteOaOZDtIBHWo5S0rnI+KvC63G+XcQGPylf61yWn+CtUDSeTKFBJ&#10;yxY4xXq1x86FXwyntWNO00f7uIlE3dBWsajirGbjZnB/8IzfWN0DNdM6g+nFdFpp8sBWl3N71tRr&#10;5j/vE3CqGraQnEsB2k8kZpKfMzSMnGJdt9QhhUo4zxuU+vtUMWqym4OxVCMegrFtVZ5jDKp47g96&#10;vgRW7jcpx9eta6WsLmvqdBHfQdJOAakuYI5kWSI1mxPBIilFNPa4Ea+Wrnk9MVjJWG3dFiOORVwz&#10;f/WpJiChVjT18xkDGOZ93XAp8+nMYt8e4Nj7pqbXGro5HW1xLv3cdDzUNixBLrg4HFWdajkhfdKu&#10;5M9cdKzbfVLJYpI1G2Udj3FC0IUkmyzIwklMkiZYEfhWtFNsjGG4A61h2xa5m+XJ7nFXLqRo4ipU&#10;qT61tF3dgdSyNu11qGPCyPuGccHmtKPVMr8qcdQa88jdTN87FeeoHWtyPUxFDuhO8qBkN1rR05II&#10;Vm1qb15cQ3MZEqcEYbvXG3lpGt2HiJwDx/8AXq3FrEk9ziSIBc849KnvDG6Ep39aacuoc6nqXrKT&#10;CgcZx24p8skgjAALfNwBzVWxyyr83IHNXrZxAdzg1zzdjeMb6l63uXVMMOMcg1WuZLWUGNot+fXt&#10;UN3cCU5Y/JTLdo8lmcAe9Y+1NY002UbmNIUZdu30yK52406Zrlp4m2jORjjFdRqUke35WDNjgGst&#10;bhFYsTtx2qlVuaqyFWGVkDOuGxyBxVHUYHkTBk2joa0L25/0cmNiMgYrLhM08hB3HPTNNSYmoyep&#10;V07SlW8WR5Wcjoo6Gu2t7WKS1C9eKwobeW1lEkmF6Y55rYtr2NkwuFbvV8z2MJRilylO38KRG9a4&#10;fbzzk9a2E0bTXAjkiDdulFrdbTtY5/rU63Shx0xnrVLmMo2SsT23h+xj2iGFVA7kVna7pQV90aEj&#10;PJ/xrctr1NoJ44p80sU52kiq5ZFGBp2nQ2sXmogyQc/Wsy9+1SXkflMV57DvXUzWhRRsbINZd5pM&#10;043RzFG9R1/Otk49iJKTY9JW8kRXWBJ0K96ozRvbzGSJ8A9QTUMmk6hHIGk3SYPXdk5qHV5HSAia&#10;Ug46k1EpLoVbqaEd0zcO+DnqBUN9crnn5jXO214Yyfm3DtzTBdTNKVQq/H40RSbKlF2Nay1i3kdV&#10;jbPO049e1b+Y722FvMMr/KuP0G23Kknyh1PeutgUoNykkdqyfdHNCTvc5TxFpZsvMKsduQV45H1r&#10;Ej8xsbWz6Yr069aSaz+W0tLpMZeKZecexrzvUGja5ZrWAwIjfcz0P1r0sPUU46vUqpaSuiSzuZoZ&#10;FYuRIDnOeak02+0ybWZLLWAY4pBuSZDgqf5GoYwkqhpCySZGc9CKh1u1t2DAgSgL124IPpW9jDlb&#10;VkdBqelxaX5NxbXyXEEvKOv8Q9D6GpIlW5i+UqOO9cVaRpaIirNOyDPyuxwK2NL1JVmjMbb0LYIz&#10;0qZS5VqDutTfSx/d/vSfvcEdgah1vR5tNlCu4ZZAGUr3FaUs0e0BcAkcis/VZLmSJGklZhF90k9q&#10;IzvqjSCVjInG4MkbYbFVrKC4lb7hb5s59q14ore6B8vImH3kA71paPHMsLGCMO6Eblx0pznZEc3Q&#10;5DxLpbNbxPJGyIshb07VwWrXwXVoUVvlVgCP0r6Ams5J4/KuoImiccgHketcBrfw0jfVjqWkyear&#10;MN8bnOPoO1Qppr3jd6w93cwo7uaBBGjAb8FR79qm1TXYGnggnjdbnZywTKt+Na+q+CtV8mG/j/de&#10;U2GVu/8AjWNeafbu4FxMqhG+ckce+TXOnZqxi7pXRCJldPtAjHmqeCB0qxarNqZVFcqO+RyauNPo&#10;9uI5BJFEDwWDZz+FOudQhs7tZrZo3jcYOD9010Rd3cSbtct2U81nC1k6hVQYUqecU/SIF1C/eMXQ&#10;VgudzcEVpabNb6hFu8tJH/pUtlYwJqDNDAyykckDnFUpLoWleOhXWB7W4MN4gmHPPUVl38cQvMRp&#10;iNzx7V0c6TeaUmhbjqcdqybyOFmIKMMelarULaWEtgfJeEgEdsVx+pWqR6hJJ8jYP3R1rqre5ksr&#10;lJBGrA9n5FS6uLO6mMws4odyfME6Z9aS7BB391nlPi/Wb+INEqMkOOuc81wl7KzRg7yW5r0bxBaN&#10;fXVzp8G1miUyoMdB3FcUNOEswWRTEwPzLng/StYqKQqyZbs2iuNEsz5gWeNsNx2711HhlltplgfJ&#10;ST1659q5loYLedYYxgED6Vo6bqEUeoW63EhXy3O5x0ArGpHTQ5Z3UfQ9F1bRtUvLGF7Mko4IUHmn&#10;+A01mzjure6s5mdThQecf/WrstDvtPt4ILqKYvayKArDpnHJrUuBDHdx3KylUb5pSo7dv0rz+fTl&#10;ZcYqaT6lLR0vPJt4zBKV6MxFbl3p6FgNjZccjHWp7PWdMUqiyBkPQ9/xrotLuI7qF3QxyGMdV5IF&#10;c8m77Gy0ORhtbu3lEEStGJQCN68E/WpRDqEMhNzDlc8EeldNLeLIF3Ic/SiC4jI8qTDK2cZGaVy7&#10;GdbRSPa+Z1C9c1YhwHAyQCK04lhWIxqu1T6VBJZqwGw4xz9azBRsiuscsZ+ZV2n8aaGcvtkRQWPy&#10;7auSRMwGc8d6iGI3AddyZ6n+Gk0BNZMwDD26UQyqXOeME0lwdu2SHLYJJx6VD96TzAvXqKlLUlFx&#10;lXPmLgetc/4y0s3MaTKcZYZOOorbtzuyHUlfSma9cQjSmVkB/ugmtqcrM2g9TgFk/s6VQy74uc+t&#10;a97aaXqWnfdjL+4+7WXaT2882JY2YZwRnmujt9J094zJFJKH2nC7uBXWot6omM1eyPJdc8LQQv1Z&#10;BuIXYOh7fWk0rQ5Y3E7Tt5TgKdykYIr0HU0hSFXbBKyd+cGtWeKxXSkmaNPKcclOoPpWk5LS45Wb&#10;sef6PZx6W8jxyhyzZwF4/wDr1u22pSSZfdt2nBXNWvtFnuJijXHTOBXO32pafZ60J2YKh+V1JwPr&#10;SlSbV4mEocup0Opa7bWNgbhrggAbgp5zWLbeIjqAivoIpflPzYH+ea2J9J0XxDbmFJlAlXjPr9az&#10;tK8vwdDcaffx4gDHbL1z6VMaatewSbaXLsdnpWrSTWSvJEVz09aS50m21QZ3GOQ8ZrndH8R2t4v7&#10;nhR0yuMVdj8RW8LmPzAG9ayur3RUJablDUvCdzbOWhVW9PQiqK+flLWbI25ABrsptYt2t43uCWSR&#10;goA6/WsTxRJaRgXUJV8j+E966o1JW1HypvQ5K9t1a7jkOVUP83HOKn8JaePPdJZUXzXILkcCkOqQ&#10;3BRDb/M7BSWbG33q7bjyZ5LVELKxDBgfunpWVZrSR1U5Xi4kesW62l29rcRxygd8ZBHqKz49Ilt7&#10;lC3KNyoJztH+FdFp9uP7RVr6MSQ/dJPatS50Oz1SZEtJzmEbgit0rdTT3Od3uzz+6/cam26NEVVI&#10;LAfeFYWs2sNxLDbwNvXBZjjofSuo+JHh3VbPZd2zNcxIuJQg+bHb61w+mXjNM0ckbo4HRutXUj9p&#10;DcnB2aIfGk0MNpZ2cEaqY4gHwOST3rkXVdxD5UfTvW/rRM967srYXC/SsydQIs+1KGxUn0MqdVRf&#10;lbJ9abCzsBtJz3xSzLvO0HpSwb1I2r9eK0ewrDwzxyGTzGB6AA057h5Mlucj0puwn5mbioDI7yeX&#10;DnJOOKzZS0LcFuo/eySL04QdT9a1rbV7hIxHG20N17CspVMe1CdzHrj1q6sIikUyg+pGO1Zy1NIo&#10;txy/MNszebnBJPGPrWlb+dFdi5lNqXVflxDuU++Dwax45LVbny4I/Mc/3+VArTvLox24LSrlRhUC&#10;j5R6VNhtlq7ukmEiPuZnOTztA/Kl05bLG6aA/IRtQfeesWG/t/N8x45WJ6HdjHv6GpUuN6qzSFip&#10;yeMZreCsYTdzsbPyIBJLM0sIzgRAfOfYD0psVw8kpyvlRAZAPUe5rH0q5MkpkwZHzjLNyvvWmxjY&#10;Afwv6d676UtDimgVlursx4UIBksTgke1X1uFt1VLf5iBjmqkkbRqDBD8pUfN3NT2qtHGssy7GJ4H&#10;FbcpkWZt7KHmOFx+FRC4VRthJA9BSzrJIpyflJ4BPT6Unk5O5lKL6ZqZIaZFGcK2MYz27VR1CUMB&#10;tXJHXPrWheP8ojG3I6D096y7jOCBknpu9a5pwN4SMa5ADEtJk9cIKp+WGkyOp9TxWhfQEEMeWOap&#10;PH8p3J+JrnlBnTGRG8awqx2x5boxORVVp49pJYM/qM4ouG64YnHY9KrgLjPeo5C+cnjuGjYMSSue&#10;+KZNdPK37tsH24qF13Dk8dqYcQnlGYewpcquHMxbm4ZEZSFbOMnvVeG/8pfljG/HVjkfkelTyqJR&#10;8qnb/tChrWLYQ5fHXag71dkTzMLWaWZ9xjLKeS+PlH4VqRSSGJd65PrgCqmmKk5EUcLDAzgnGKvo&#10;m8NGAXKDJAP+c1m7ItNsiMy28edwDFvl+vrVpZCI/MkZgCNzFf61QhhaeQzsu1IzkBuv5U+YSSgb&#10;AfLXuOlJofMSR+ZeXG1FfyT8v1ras0tYWLT3GBEoCoBjcfTPase2MltF5w3KTwFPGfcVn3EjSSbc&#10;fJnj60nG5aehrXd5NdyGHdld2MgdRWpIY7KzK7SJCNo2/wAIx6d6qeH4bO1BvbiNnRV+Vd3GfX60&#10;ya+uNSuwnlqkTHAUcms2uxakWLeO1hjN1eSTKgHO3Hze3HrWpHb/ANobPtESxx71PkRDaSB0BPYD&#10;9aTSY5hsihjEQBOcRhmX6Z7+9ad7NbafEfMZTKo+Qb85c8c+tYzZpFIQ6bC2pulywMMJA2xJuLMe&#10;w+lFzp80t68cimNVOdxGQg+lT6PcWmmql1qEitOqfuYEOZMnq5PY+noKLTU2ZZzFboJTkfvGywB9&#10;D6Vndm19SW20u1YH5Xl2r80jjOT7CtGSVFtkS3DIdwB4wSOKg06S6RFt7hkj3DeflJZh261FeajP&#10;bWRS48qVd2F8vjbn17mpbbKWhqpcGGYTCOCGJQVERY7j7tmobS9E0jWhKtIgLbpcgKM/r6VgRXjO&#10;7STTYL8hsHnjjNZt7rFxC6nK9Nox1FCg2JytqTazeRtfvAsz7g23Ccrj8arQ38FkZPNkV2JDbPf1&#10;Nc7f3s7TGWSba4PVc1hzX0jO25sg55NdCoNmDrJGjc6j5d3NJG5YMThc8KD1FY93cqWIbJ7etQyT&#10;Kyvt61HzjkYrthBI45z5mRTP8xXIwRUB7559KnnX93kYAzVfI3hR3rYxvqKuQw9uTV63AK7/AM6o&#10;KD5ijkljjFacSYiIxioZaIpvmCoeKeq5HyiniMSHpinlfLi65pNjQkSfMB36VfgjXPSqcTmMfKfm&#10;br7CrtoTIMcgDqakC1H8yDHyqPapE8tScEkk9T2+lQlmYbQCB0q/Y28btypIHUGs7FXNHTod6qf9&#10;WBwSP510lrZ+ei7VHlKQXZuCao6RbrK7yyMEhjXLMR37CtnQo3upJIVVQ2MgE8KK0jEhyIQy3Upl&#10;FmUjj4g5x+IHf611FhpwOiJvCxq7hsYySfrWJpdq95qSw4xGrfMc9fpXa3Eq5R7cArGNkRdeF4q7&#10;Ec2hIbxrPT/LjXEjyoQoXkRjuT9a7q3sYnnt9sfyRRBuOxI5z/jXExqrXFn5MOY44xvY84B5I/Ov&#10;RLK6ie0NxjBOECr71SRDehreHENtel23fOwx9MfyrpzHIs+QvHfHesOGEfaLaMjay/3ehHpW/prG&#10;S5eRTlGIUgdsVTJNe3XbEAakagCkYgVeyJMDxnIf7JkVeuMj614Rr13KkjzMzIwPzAjKn8O1evfE&#10;K68m2YLIFLDAOeleO669vfZhuHUSDqycbvwrzMRVszami1ossk1sJPtcIkx9zODVnMkwaO4+ZT2x&#10;VDStT0uK28t0ik2cDZg8+9ab38U8OIo8d8iuJtvVG/Qnt9Ps1A+VlJ6knJqC+0uAbpYACwGSw71e&#10;tnRoQrEZx3rH1+6+yoCsgXJ4IbFEZyvYHFWMm5iuVmkZnDI2CPUVNpDXEcrbpgy5HfpTJL61mtSD&#10;dYlPYjvVC0uJ4rrbJ93OMjuOxrZslKzOmvUZ40liYM3Q46getZ2rXstvapujZmLDG0Z/SlhuJo5R&#10;K2TGe+f6VLrNn/atlHJC4V1PXH3h/jTi+jKa00NTSdUhkgUXClsLjOKsj7O8nmRoNwOQe+a5W0gn&#10;s4EifMhHAb39K0LKO8judp3bDyNx4rKpHUq90TazcMsjmZ1CjsD3rh9SubPziwkZiTyoPIro/F0M&#10;ke2QbSMHv3rzgh7i/wByoQwbgnoa2oNGEpPY6rTkXBl8x1XPTHNbkl1aBEFjGxyvz5+YZrAtrxVj&#10;EEvHoR2qXTXe3hYW6tKCcAA9D610zUVqZPmvZG2Ji8SgblZfvDPan6VBZGZ+XSRuee9cwt5dxakY&#10;jDK6se46Gty0tbmVvMimwR0yKE0kCuzpbO3CqbmN2ChsdcVFMJ76Vo0ZSAfkx3rJ+yXwtXjaZs7t&#10;wwelTQ3Yt4VlD7nA+YA45rWNNdCHKSepppB5Eexm2kdx/niluby3W1McrqpPTIzWbNqyyRleWZvT&#10;rVW9iMiLJKfkx1PalGKe5ftdNC158Bt38qYE4znPGKTSpftEhhPDY71zutXKw6bNHaQs0hUgYGAD&#10;UXgD7XBGZ7tnMgcMu709Kwq0uprCSbsdhdadJGwaTKgj1pltL9lYuzMwHUnmti5lW7tV3ZVWGcg8&#10;1St1it5yWffx/F3rjq4dSdhp2ZXvJ4LhDIvLVk3D3AIk6AdDs6GtnVWVtht41VT6CqUAuGcwXCZh&#10;cZXHrWlKny+6yGrsz47maSZchPfJ5q8tzIGHQY71Bf6aqqzRkh6yLua7so5N8Z2AZLHkV1xoIlT7&#10;m5LqeJVjYruzzirKxNcbmTG4jrXkqa9dSayojDyDfgccAV6do00zWxeRtrY5xXLWptM1g1JD5Euo&#10;kYNGCAOCDzSaTqTLMwmiyCeo65qyZ8n5hmsvVXhgiEiEDJ55rPS1h3a1OpgW3uJAyttBHK561Jc6&#10;YOWR1weua5HTdUJJKP2xXUaZcNPCG8zePfrXPNdC7J6lW7tfsyZ3gp6is+diDt6j2rpdRNn9lwzK&#10;B7muE8Sapa2AAjcnk85qIX2IlZblqO1j8/dzk45zWoui/aFzuBHoeK4LT/F1rDeCO4dQScqfWu8s&#10;dbs7iBZEuNq+hrZxkncuCi4k8WjvbNslZtp6MBkYrSsNLs1O5ZA/PIDd6zYPE1pJdfY45PMJO3OO&#10;KvyeVbRtJtVCeuDW8Pe+IWyutjWRIohtWQD2zS+Wm/5iD/WuWXVbeaQxrJllOAM1divHOMPnB6+9&#10;ZTpyWo1K5o6ppNvdxbZIVYetcheeDLR5iVRRn+ErjmurtryQH95IWUnnnpVkvEzdMmoUiuSLOS07&#10;wvNazDIzGPTtWhf6RDLCfMTaR0OM1vCYLwMZpDN3ZRg1SeonBNWPK9Zs280hYiuO6jt61Sj0++kB&#10;aD5xjmvXms7G4bzDAm49wMZqnNotsrloV8s9cDoa3VVsyVGx5IDPBNh0ZSPbitm0bdCWfHtW74j0&#10;NCrTL8rdCBXLQyLFJtYk9ua0U+ZGd+V8rLdpJKLrerNjPI7Gugtkt7phukwx6L71zclznmMhR6Yq&#10;zpshhddzbgTyTXPVS6GlKfQ6C/09YYcruK46+9ZF2qiD5SyfTnNbUt6sluVJJGOBWW0LSN1UKfWu&#10;WVjq5tbHOPcGLIH7wg9c1SeSeWQFhtHYVv6zapaxO2wN7jvXOxWsrOZDu5PHtThTRPO72LTtKsZ2&#10;kt2qmmqSWcpLYA9D3qae7FtCUm69iKyobc6zIDBlBn5yRwPpW8KdxOcnpEtXXib7UfLHXPYdqfYa&#10;nP8AaN3OMdMVsaX4c0ezQPOpkfr161pOtjGg+zRxgD+Ej+ddCUUtCXFrWT1K1jqOTvbIq/BfJLMB&#10;kLx3pdLt4ZgXAUepHSql1ZLBcF1bIJyK2pUucmUuWzLep6kLS33LJj2zWdpfiRzLsclifwq7p+kj&#10;UpP3hCxD7zMen0qe60PRbV/Lt5QJD03kA5ro+q2WrMvayUrl+LVPNgBDDJq5p03mJySfrXJX8Nza&#10;rviUyY6465qlD4rhtXWCZyrZ44/nWEqLj0No1431PSosMCPzrE8SaCL+BkRtvHBBqppmvGaNDngj&#10;gnpitiOc3SBFmGD3Fc0qXLuaStI88fw9c27GMO7gDkgdKhWaSzLDYAx+Uk16g0CIm0qGHvXP+IfD&#10;0d9GXt22S84BHBpqry6JEVFKx574e1SaG/NvcFtgHJxXoFvPttx8xIwCDXn6rGdWjeRghYcgjrXY&#10;WcivZ+WXGM5z7VnUsc6XLNrodNZXCNCHbGWGPl9K5bxVB9nV7qFQyMwyMc4resjGqRMOVHUUyYQ3&#10;Dy28keVPTI6U6VRRZpGdo6nFapaqqQzRTB1kXeBjkZ7VXtZ47gOv3to5HeupvvDb/Z/MgkA2A4jx&#10;0FcrPaXdkxl+zsrdAccGvShVUlozNxejHRpG/wC7KjB4yRVaXRxDJ51sdjdcrnr71DaXNwFaZhtO&#10;eh6VtnUbWW2BPytjnPY1d+5F76EAvriOGIyDLDrkVs6XeC5dYyM56ms2fU7eJAieXKMDg8c/1q5p&#10;OoaWv715YopTzgHH41lUkoL3RSdrWZvW9rDZ3LSQx4l25ORwR61NbanHE2BEpBPzFev41ai1Cyub&#10;YtGySHaCuKyljjj1R4flKMvmKD1wfSsqUnL4kW7WujWaR/ORAwxJ9wkVTt7PULXVzdxhSrg5wfl/&#10;Kr4hWayYIuXiBZB70mn3rvpzyXK7Nq/N7USn0RSXMtS/JcSKojmAZXXG3rjPWuM8WeDbe7aW4td6&#10;RsvzoehNddb3EM1uoxncPlY96twTLJmKQAnv7is4vlNIzS06Hz3q3hoRyCUMxaM8AnoPpTrS3VrJ&#10;g+V25GRzivXPGHhdbpDPpzIrHgoTXIWvhS7sxIuoMVU/3RXTzqS0JqxSaaMDSJJrVf3E+1+xFXYd&#10;TvYbj55GWQDnHpVLxLoN9bwGTT3eRlOR2zUejNcPsW8Uxsp2AyL+lKdNpXRUXGOjOottamN3E9wx&#10;bPGTTprhZZpdi4UnIHpWno+jwz2aSNGpkRiuRzzUGo6LNbu8keQ4HC+tOk5NaGN7ttGNcRGWZU3D&#10;KHcBRFdQpcoZgWjXIZPWlcyswaQbZNu1iKq30O60YqNxrZJ9SranE6jqcWn+MBd2yqiSRSRkdeoO&#10;P8K4DU7idr+4VA4YMcD2rV8SBY9WGwybkbo1aen3Gk3Rge8i8m9hkC7+0iH1rqtZGNabUmZ3h60k&#10;ns0llZXjzyp4x9D2NXtc8M30fk3ttFvs5TjJ4KeuRVq48OSXmuSaRoF/J9lX95842gH0967rSNE1&#10;qzD3Et0XSKIgxnBBwOuK46suV6MyTesdzofhx4Vu10a3klvIyoAYROfvfhXT6i7xXRtZrfYDjG0c&#10;Vh+G9chnsgGyJoF5CjBA9hTdY8VxSXVufKLjcELA8j3IrzuWXNdm1BRjE4zxbfX+i6stvabpEkYk&#10;J3Fej/De+kmsWlk3pKyjdk4rjPEkM1xr/wBpmh8yJkGeOFPaur8KRzfZyjsST3HUCtKtuTQK0L1E&#10;1sdnb3i/bMTZHGPb60XTbJSyN8mOKzGEi3FuMZVTk/41o6msaRDgqspAVs/dPp+NcuxvF62Len33&#10;3I25Oe3etISANuVsD09a460vRBOI7m6QsrYjOMceh966SaWNoFeH5mI5FS7CW9i5Jc4YLt6iq9ws&#10;i3RkUFoyMMuP1qJ2IQMq7iACCe1Xre5DSDjqODUtjIgz283UdOh9Ke3P7zke3pUmqxi5tg0OPNTp&#10;6mksikqeSxO/HINQTZAV3crjp2rN1vdJaEbQQtTqzW8zxhyVz0J/lT3eCRCpwc9RW8FZ3NeVnn8O&#10;o6cZJYZE8iQHAYHr710WhzW9vGAZRIpH41yfxJ0aYBpbGMRsp3bl6n3rldK1bU45IY2kJCdT7V18&#10;9o6GE4yhLU9HuPJXUpIZmCxy8En0NVtOYpDeaXJIWcAmJs8Gs661IXBimGC4AyT3pbvU/szRzW0C&#10;yMcDBqqclIpvW5k2ElxZTTx6nExtyTjBxx6iub8WwSSgpbfvYXJ2yZ5Ue9dl4jZ9WsBboht5TyTj&#10;Kn2J7VzyeH76OKOGSVdpzkhsjB/nXZCQpWWxl+D59U0i5UT3ALAcAngjtWlrfiV7qcx6lGGUMckf&#10;dx/jU974Xkto8R3UcrAglScFfp61QfRL67jkj8tGVfu46596bUTNQ5di1pepQs/+gsNu3gEY/Or3&#10;Dym4uQqqpGceorH0rwhrFxPthUWbAcux+X6ZrprXwNPE0bXfiNucbo0jyp+h7V581Tj1GlJ6WNqw&#10;mj1OxSOGQEdBkZIrRbwzazNGZrqSJ8ZYDkN9abpkOmaaRb29vtbqXJycn3rWlumQoGRDkZz7VhLE&#10;PaJvCLWrM0eCvDd7IUeSeGTplXK4qtdeFtQsbxBayCW3Ixuzk4HrXRzTQ+WswiYOR17UWeoSKh3t&#10;wG4z6VPNK2proYUXh/WLi4xuAQHoR94d6rHw7daX4iN/DdypCy7ZIux9a6iHUTHIJ4iCuTnPTFF7&#10;qNpfzxWlwMZIyQcZHpXTRrWdmjGpFO9ySEWl1anzASp7MOtch4t8JaTPaz3lpGsEyKXyowK6y8gS&#10;OMw7yNpwCOlZ2q2001qtsjAiVsMc9AOea1nJx+F6DhN6JngPiG3ksofLddrkljkc81z/AAYzk5ru&#10;vihayLespXYTj8hXAwq20qMkqMmtYPQ0nHVMo3SKOV4/Cq+4Jj5jzVu4QgHIHX1qg+7HParIFlLF&#10;dvIHWrVgEjJywGRySQKqiQgdx+madAx3bSRluPoKl7DNiO5it0IgCb2HzsRkms6SRnLAscnvSkgc&#10;A5HY+tPjZVA2/fxk8dPxrNI0uyW2kkjgCxvubsOwqvIXYknAbPPvT57pNoGCR7HFUp5Gdw2RgdBV&#10;xRDJzhjlpG9+3FT2spBZY2OztnmqKncuW79K0Y0gjVWjY/NywPUHvzWqRk0bWimSR1g/ik+6emK6&#10;u3tiXHnL8oHasPw1bln83lUAzk/p9K1bu7CwERMCD3z29q66Ssrs5Kju7Ibqt426MQklfugDp+VW&#10;7JolAaf95NjnaOF+tYBkklmVdx2Dkn+grV0+MRxkKWy3Xd2rXczaNR7mH5d0JLZyA/T8qbJLIMnc&#10;QajCxn5M5fH3iKn8tc7mcE+w6mizYyqYwR8y8/rULw9WK/Q1fA+9938O1Vbl1VGJxxUNJFqRlXiA&#10;JvcDArJ1BiYSY+/qK3LuJpYy8iYyOmMDFY13ExUheRXPNG0GYLJhidxJPUU0kZ+YMCO2MVcniz8o&#10;JqB4ZFI3n6Vzm6GQAmYbgCuf84q1dLDjdJL5bccFc8VCWEcfAA/HNULqdi/XJJ5pFFp5o+FQHHcn&#10;qaIgZXwgwf5VWhAIxnmrSfux8oJJoswuSJuQHnL9MnqKhuJnCYDEHjJzVqXbFbhmHzMMgd6zCrH5&#10;pDg84AosmGqLcBlYLHuLBueT1qf51OyI7T0yDjNVbNJANzAgMcLnvWhHBG0LTSTIDnaFIOT64pAg&#10;8i4uZ1aa7PA5P3uPQVWugiyHy8lV6butWZpUwyxgqvAUk8n61RnypVerE0kUy9FeTT+RBlUCkgdh&#10;k9zWhYXFvaXUvmMJIk4KL+vNYUStG2AwJBzx3rWsrZpMyuyKAM4J5JpOA1I6P+3E+zn7HB5KkYUk&#10;5JFY82prDcCZowdh3bSN3PoaXVGSzg88uBI/3YwOQMda555mmfEayH0GeT9fSsVTRq5m5pzSX04u&#10;Qj+dI+ZGwcKvbFdNql1a2Nrb2Nusb3LtufYeR6DP9a4zTJWQhWkaGMMGcqcdO3vS3NxA0pCZd2bL&#10;M3AX2HpSlTuyozsjtDfMoN1cTplVOR948cYz3rJGoLcGWe6nEMJZjHCF5GO+awp9QxEEDZUKFHPX&#10;0FUZruVlIwN3uelJUhutY3/7ce2+US7snjA+6O1Y13eeZK8xYkMcj0rLLsyjd6c81HIzLGdpyPQ1&#10;vGkYyrNjpbhhuVnYqeQCaz5pGY4XgdeafNvmG0gDvxULna4U4z7Vuooxchwx1HXvTyyhRuYAtx9K&#10;jBwT+lRu2eD26U0QxZOcc8VFI2do44pzljjjA9ajjj/enHQ0yepZs0y5c44GAfrVtcb+G+UcdKbG&#10;oVFReQeSakJYHauCKguw/nHynmml+Qp7e1OhO49OnvUyQmRxjHX8KQ0NtYZJpSSMKOpq6MKwWPGA&#10;an2rDEVU5yOMVFbRs7FtoJHT60myrFy3jjc/PkKoySDmrH2jcQlvGUUe/JpEjESBTyzDnjpWjZWY&#10;2rKSOeQPX3oSuSy3pMMyW/ls7IhIfbnO410Ok3Udlb3TBtt1KnlR47A9TVXYLSw81ow8gXdt/pWX&#10;ZuzzqxYiVj3HXNauNjJu7O08Jr9lEky5MsyGJOPur3NdPY3iXMeyPiOFBgY6k8VyOiTSvZy28cmL&#10;l8ALj/Vp3/Ot3wwy+cv7w7N235RwRQS07nS2Vu3lW9u3LSEJM+ecDkAmuv0hdiw2Dcu0u5Wx6Vge&#10;G7fzbhydwimBKknq2ev0rs9OsWFzbXJjIdYzx6NnkVSQjbGU1C328BFHOa6PSbfaBKON2SfSsAW5&#10;a8UuuRwVPpXWWcflwKo6U1uLoTdqo6ncJFB80gQ9s1ebpXEeNNSEcBjzzuO0kdD6VNaXLERw/wAV&#10;NUlJEYIA3A5PY159O0UyllYq6g59DXoCXlnqMZt7mFH2Zzv5rPn8N6VK48uMRejK2BXi1pc7Oin7&#10;pwuiWfmeYisu5mz8uOBXZadpNxDCHjQ7fbtVW48OGzvlmgAVehxzmujscQ2ynkk9RuziobexqpIz&#10;ngl4Ty3Deo6fSuR8ZWOppAZIreSYKc7B3rvl1IfaDEYmJHIIHFWE1S2kBDxkrnkMKIysyXPSx8/y&#10;eJGZjC2nTxyKcEg56e1dRo2oreWShiU464+6a9FuPDvhfUt8zabEkrdSgwapReDdDtY2Fm08SnPy&#10;s24DNXNxlqhU5tP3jlIPMjyFlMg9R0NbumXTlTBgqx5XcKy7rR9S0meQqpmgYgh1O78/Sli1hbcq&#10;twqksMKTwR9fWmm2y1JFl5Lj7c0fAQnoa1FJFgWZyrr0PtXLajfPDdJMkfmxyMQ3B4961hrEf2NG&#10;aFtmQMgZx9aVS7J6Mi8SPnTCVBbP864FJZ/NY7VHOeeD+VegaxqdrFaNFIqvuG4Y7fWvMNTvXF6x&#10;hWQox4BFbU6bscs3adzWtZdzM0zAqB+FT2GtJGWtkKZ7HFctfavHEyQH5C5HGKoa3feWY/srL5o5&#10;BrSGGb3Zp7Sx6vaa0jxp5kILDueoqxLqvllXhUgvg4Xsa820rU9WlVS6rEXHDkfrWtp19rMNxJJJ&#10;Gk0bDll4C++K2VKMVqU5voegWl9Jc2TLMrJcEngdCPWs+9tbpA3p1Fc4uv3NuQ/JYnqDjAq/B4lj&#10;ulEJLebnBOPzp6xdkL3ZFqzeTzt7EKUHWt621W2e08tsMee3SuW8xfIf5uT1osLm38pwzBXAzj3r&#10;Vu6MW+U0b27ijY+WgfPr0FXbFvMi2RgYxu+lcvNcrH5jFg2ecE/yqTRdbmS5RYyWlY7FQDO7Paly&#10;lU5tKx3J1CWOwiTany/KMdxUPmiXnPz9qzbjUA3zOoAU8r3qJNRhUk7W2npjqKwqaM1g+Zk97f3H&#10;lOyjo+M9+farVldyeUNxz6+9Yj3ElxeAoGEefmGOtXWvNki4aNT0wOlVTh1ZLlqakV4rXCxzIAp6&#10;HPSm+JIVlsyYSAD1GOKzrmYz3CNEuSO4q7cMklqI94yR0z1qatXk0QRg5JnOaPaW3nMzRRR89Txm&#10;uggkj4jV0I9qyYlgMZTbg7uh6n/GpXns7G3YOr7mGRxXM3d6s6IpRiXLu4jhPzsAKoaylrLZ7/Oy&#10;p5NYlxqCzXofLbO5PpW9ZwW15p4+cZIyM96UtAUbplbSltSoVpcMcYPqa3bJpIc+S6sCcdeDXDal&#10;cQR6j5SuYwvGOgrptKmhijVmkJVh161hKDbIjNM1pVlnfM0oMZ6qKWPR9HnUrLaliRzuaoQyuhKO&#10;T6g1IrNjYHx9TmlGFi1FPoZOqeBNCkQyRWr71OQS1YTtBal7WTfEq8EHpXeWSsrHMxIIzg9Ko+JP&#10;D0WohHjQbwOucZqlN395ilDl1iY3haxs9wuLe4Dgfd45xmuv1JWutPZY8k7eAOxrjbbTbzS/uKVU&#10;N82BXb6JcedbdFLqPzrSTV00PRx5TzHUrTULK6Sby38sHJYHkGvQfDCyXmnruADgcgnkVw/xPk1K&#10;2ucJKyxsfuoOlXvhw2oPGJGRkX/aY5rolLmgZYeS1ibmq302lagsEjqyOcEt8prTsNXjmOBkkjrW&#10;B8Q9JOoLHM0krjjdg4xUHhoqkfleYzOMY3Dk1zckdx0pNtxZ2YuUkPy8miS8ZV2tgisqImOTPINW&#10;PNjkJBxms2brY0rS53fNj8KTULuZflXdx3FUoc7jyM0zWLxbW18xvmPcUk9QvoStMs0e2UdayZ9L&#10;sVl3eQhY+tZ1prQkPmeX+7J/vZxWwksN1Esitj8elXqXypq5l6ppVu0RaFGQ45welc/5DRSf65sr&#10;yCa7J2+YgdMda4vxNazpcGSMk59e1Spa6mNSmk7pGh/aUcSbW5Prmnx6gJl4XKk8c1yoEjD98Svv&#10;itPTVdUB3YQ9D61lUjG+g4N31NPVnuGtScAgdv6Vy0mvvDMyBNre/auqmmWSDb3wARnOa506fb3G&#10;qeYp3jd90DP4VpRgnuNqXN7rI5bG41BUuLjZg90GCfrVmwvLOxYQebErj+BjjJrs7e0SGzS3WBCA&#10;Onauf8T2FosJ8zTlLH7pC8j8a7YpbCqS9nflIYrxZgVYnI9Bmql1qEce5WBX2zg1kadczWbeYI5Q&#10;ncYORWb4gvpLuRfIt225+/0/St5Ulb3TndW9jtNHvJggZXDL6VYka/mmbYNy579qxfBtldTALPMd&#10;vp3rrLyU20YVCAAOT61nCMoPQ2qcvKmzGa9u7Ftqqc+h6Zqpme8uvNnkAIOcc4qjq+stLN8sm0+g&#10;61Db6jNH80i7vTFdLm0tTlTi3c9AgkghsP3q9uh6/WuA11dLlunlacByTgNxg1uWeqPd2rKVwQOv&#10;YVxHifyYJjIz8An35rGVd3sDXvcxNa6hdwThLeQiLPTPFd94dvpHVWdiucV53pUbzW4khw/NdXp1&#10;xIluFKEGuapUUmdcHyI9Dh1W3CYkcDHHXrUksnmjzLfuPwri9O/0i4DurAjGc9q66zmhji2KQvrz&#10;XLzWZSlzIwPiB4P/ALc08z6WnlXcfKsnp615pJfavpmqQ6bLklMb/U16loHiuO1uxp+oK0Vwp2/M&#10;Md+K1dZ8O6ZqlwNQCHzvvZ4rrTUXyyRzzaqJx2kZ+jMzWEU0nyAir99HgpNFxkcio7KKWyjWB03I&#10;W24IzxVq8GFeF14x8hFEaMZPQiCcY2kJZtIys7DKgYNOuLWGY/NCCuOcjNUbTUfKgaPbhlbBye9b&#10;Ed1G8C9CCOtDp8jHF+ZmyaRo6hjJaI277xxT7XRtGVGWOzhKsOcrV9lVwdvfsaiELR+o61HPLuVF&#10;HE3/AILVb2S8tGIRicLngfSqY8KW1xA4uGKzKeCB0rqdZvLiw0uWNJBukb93nqKzbbUIWgRrg5l6&#10;cdTXo4d6ak1Yq6dipo2nfYp0hSTgqVUH1roE0A3eoW91PcFBChAK9TkdK5bXNdt7S6t1RCxJBwT3&#10;6ZrpdN1dZpFhlI2kcYPU1WIlyK6RioxUrGjp1vJbwiHz2kIJG4+maiv0uLUGdUHJwysflYVdV0ZC&#10;VQ4HvUGolrjT5IRJ8pHAPauCM02dMY9A0u4t5okWVRH3Ug1bjkjaSRIzkjoa5rQC8cH2eVsy88nv&#10;itVGnimMuAyAduCKbauOK7k9tOHeSKZ/mB4xV6TZIu2Yboz94Y61iyDyrkzkfu3xg5rSErKoK4YY&#10;5B7VL30L6kT6bbQyF1jWSL+6e1UNU0G01GMmNEQ+y4rTmuvLwWPyMMH61Rj1JEkdQp68U3OSW4NW&#10;G6Npraa53uQXAGAeG/8Ar1dugpcF1JbdhSe4qhLdszl+QR0z3NTw6iTgyAMw9qSxUomSik9Dldbt&#10;1hu5GZMoc9ulY4lWO0MPlMXwRuI7fWvQ72wt9ch2rKsE/QE8KfrXn/iCx1DR9Vigu4WRA/zE9CPU&#10;etdlKvGoXJX94848Tab9onZvsrGYng9Bmuc1/TNQtbeKeS1aJePm7HH869fvoraaSSaJl2r79K8/&#10;8Z6xbNiyik34P3c5ArsjK5E4qWrGaFrTWsqzRREyFcMScCuo0/xxHPMLFQ25xhyRx9K8xW8aNtse&#10;T7Veje3t/IvVdvMJBIz0rmqU02ci934WevaVp9zbX4vrSTzIsFyrjkj+6fb0NdCmlWd1IW8hYTMu&#10;c/h1rjPDniOWMw+armPaOAcgjtXc2upQ3l1DHbx9edpPKiuOpJp6mtOS6jrbSVWMxNMlxt+Wrj2z&#10;WkG5eHUjb82OKuQ2kf2nyy2zzBjPv2qte2d99riYuk9uikELwc+4qeZNHQnGxoLc+bCjCPdjhye1&#10;aCXkZiYSwLKmMI3pWfG5igVFUDJ54q+FChcINpGCO1c7JiUX02Ka4Nwqowbh42PXFXtOuFU+W6PG&#10;2cLnpVDzfKuiiLxnkHoRU5eSR18tdzdcVm7jtdmq8jNH8qhs/exVe3unhu/ImULCy5Rj1B9Kjtpv&#10;3vlsp5ParFzDFKAQuTjgZpDZpWZXIP65qeRdkoZVGD3Aqhp0irgbSOMYq95qr+7b8D71C3EjP16I&#10;+Usy/K2eT61m2s7fad0gPPX0Nb0kXnQvBJySOD71ympCezxkhSvB3HrXXRs1Y3WqLerBbqNo0wT1&#10;wa82u7fy9VeKOMAnsRXUw6wv2jb96Q8fKetZ82lf8TwTNdywpPg7SNwP09K1sthuV4lY6NqFwfMt&#10;gpXGCoOOO1TpbyrbKlymyRfXtimeJl1CwZhZXKyLgZZRtP05rzLxX4l1e3nMd3cNJD2K8celbUoM&#10;xqRtqeo6deWjMY55Bu6AqeM1BrtxDZorI4YMeBuwa8d0bXpri5CRu5mByqH+IV6PY2g1KOK4uroR&#10;uMfI3T8qua5dWc8amrjY0rc3N5CZpdu1WAUd66nSprG1tw8hj3465/nWbbxW5tPKhkUSL2PcVnXS&#10;sFYY2stccpynojWEOp08mq28yFUcZ9OlVrm6R7farbXHKnvXBJqEv2/zN20qSMDuK1BeedHlW8s9&#10;GrH2TvqaRfMzZhvnYoWcM69yeDzXQQ3KkAtgYrztbhpJ9qTDI6L6CuqsJjJF+8Ubl9+vvVexSZOv&#10;NodDLchYGZpAQgzwe1WdPube5tN0fVux6A1hRtEsTBRy3WtbQ1iWMrGo9etO6bsbLoc/eXV0mpGE&#10;5j+bBFb+jWUczhlnZpwcgdhTtZs3urlZYol3KPm9adpltcRupzsI+/6mtG0jOpBt6G6gj87bdEYI&#10;644zTLmGGQ5jUAKDjB4NOCJKjozc9cn1pUiaNcbc46Yo9omONNpnjHxZQrdov3ZHOMkevWvMJYHg&#10;cr5bbc/e7GvZPipBJNud4yJHIRC3JHfI968t8QSACMcjYoAA7V1U2rGtRaI56+BByOorOk47da2r&#10;6Pcu7ism4RsccntW25iVpWlcrvJIRdoyegpdxwPl+b1NMbgfNmmxk7hzx7miwGlCSkH8OT16cUMo&#10;C5J5Pb2p9k8PklJGA5+9tzx6UXMkYG2P/wDX7+1Zt6lq1imQpJFN2/vNvPT04p0xK9AKEbg5q1uS&#10;1cngWAMu5juHcj+laemGEbzKOV+Zc4wPb3rGj3MCOnNW7Z/KTG3IH61onYyabR1cF2zwqN+E7jGM&#10;0+WTcg+bPpisC2mkkQbiRzx6VtabDvG6VvlxxzjmtoyuYNWLUMa4WM9DhifX2qeSV1nVQyqh60jv&#10;HBEW3qCOhNVYZY43+XzJpHPDP0/Kt09DFm+g2qCzqgXqTyafk5ByqJj3yaSCONYRc3BB4546GoZZ&#10;jIQ0QYjtxiq0Ersnmk8tAkZTkc7m5qvsZmDE4Hc0kMe6XMoYscc54NWcqDsUhwPTpUNlJEUwBXHb&#10;1NZVyFDtuXjHAB/nWvKcg7unc4rOuYuflQsfWspxuaRdjn7mOV3ZggAHoaqSwtjBya6JrYbgW4NU&#10;75FUcDbisXDU2jNnMXjMPlU96gijJxldx9xWrLbIx3cD2qJoiOqjFQ1Y05rla2ykiqFyQeQB1rSS&#10;RY42kKdfu1XhBDkjPtikndVBLVLGRPKZNzEdTUIUyNxx9e1ShN2GU/LSnBBPOAcdaQ0NnZQFVRnA&#10;5z6+tSqkiqrykjcOAW5I+lUzhp+/y1agjZsPj2JJp2DUkclmyePYUiZ3GReT2pV+91JFXI4/Mwqi&#10;mo3E5FWCEu27HP14rprGzRYBuYduMVRtrZmONvyg9D3q/cytHBtU/e6+laOFkZKWpg+Ibjzrxim3&#10;aQFH0FYiw7pTtbJU4+9xmtXVGXdgYLE9VOax55ljbCnHt61gdF9TUEqpEVJ+fHHpn1qi8mxy27Pr&#10;UCzvJknp0qE5ywzkU1EHIsNdOeBwfXNJ5pAOetVm3Bc9aEYlMmnyoV2SSSZQt0xSbv3Y55ao3cHP&#10;T6UhJ2gYqrEX1ElJwdvGeuKgUAjcamcgRltuTjioLd96tjG3071RL0HRH5hkfWmt/rGHUZoPysvc&#10;Z6U4qNrEdzRYLkUobGeMA/jT7dQZB6njFD/6le5NDEKf8KBMvEqkZI5NNjZlkK+1MtVaRyTnoOM1&#10;bVeN4+8TgZ7j1qOpSHQqMHGM+taVtC+RJ0VRyPeoIIMPu6KTWlEMJtxwetSy0ysysX80k5bpVq1j&#10;2YBHOM5qZI9xzjgdKs20HI3daSBkUCmacLty59a6SytwLuEKpMafMw+lUrO1Ec/mdGPStu2j8yRI&#10;lwMHmtYIzlLQbqb7ovYndVDRYmurp5UAyvT2q5eqyavsPMQhO4dvb8c10PgzSIpLd7rbt8wHOen1&#10;rVq7MVohNOtXiivpVwGkiSPdnnHfFdX4TtY/sD/LhlQkcdD7VFb6dEdOlk2hIgyjBPJPpWzpVubY&#10;hI8lm7elTJWHc3vDtv51xAisRhQQQOOPX616FbR7nRtoGR0964rw5Zy2aAAtgngjqcnNeiWcIkhj&#10;kXORzQgexpQ2auitwD3rQQYAHpUcIwtS1aQmMkPyn6V4542v7tdU8nyXWMHPmEfKfavWtSuVt7dm&#10;3BTtOCa8Q8da7Z3MkkUc22U9EcYAPsa5MVLSwr21FtILfzROrEHuM1fFjbzHO+VMf3W4rjtHuprc&#10;75Jc4POT1FdPa33nQl4+MdRivJmmbwldao04bG3bMXmO3HrVe60yaPLwsXHZelQrqD8EBSR1q9He&#10;I3LZFTsVdMxzNJDKVe3JI6g1BLdLJOEdTGe2a6CdVmiYEA5HBrIudOZzhlD+hBxiqWpL0Gm4MVs2&#10;FDDHUVFZ3hkyu4+2TmpYrG7hU7vmjx0J5FZ09tKlzuhztAyVI7U1HsTcu3yLNGMNyOtcv4m8PG+t&#10;UlVkjeNhh1GCOe/rW/BdIsJaXgYOD7Vgt4gjbUTAwzb56MeDVRTWxaaMMyfZpDaXUoZAeGByM1S1&#10;zWrexhKRsCp4YZ5Bq/42OjJbm+jOxT1CNwa8+8QRvqj7tPj3xGIOSDyRnmqjFykrkynJaIvt4gjk&#10;hZm3Y965GfxG9nqB2tmFjl0IyD7jPSqUsL27lTIynPQE4rB1ObZOWYhiOTmvRo0lFnPJyZ1+pTW+&#10;qxJd28mDn5h3FPhtZLq5Xb8xGMg96oeBksNRn+yhik7H5Ofvexr0jRNFbTb9bieMbD8pU84rqcDT&#10;l6mdcW+qW1qqtbysij5Qq7uK0dBkvoYw5jkhhYEkNXepHOsIijh/dgYGBnAqDURa+Y0F2vUZxXm1&#10;5OErM0W5zuo6NFqVhDNDG0TSHkjnPrWdLoiabIjqz+4bk5rrFitrSNEt7pI4d3G/op/Cs7xHY6pN&#10;am7eS3ltgcHypASv1rWFVza5djOVlr1Ofu7hAfLLFXI9axLzVobSfe0bMw4BHX6U+6ZROsjsTJGc&#10;FT6VkXcrfak3AbM9CK64ruZ76l6a6nvmEkaOI3PCjO4mtTS5HtJVYgAL91gOQauaXex2GmGM20Ik&#10;PLORliP6VlLqP9oSyxoiqyEk7eCR64olDSyL0UrI3kvPtPzcFlHJzz+NSWt0zMQuVCdcnn8K5eGR&#10;re4ePzGZiMgVr2SXZTzpIsAjIOf51gqLe479Ud1oMkMlq6blL9QSOc+lEumxNN58xJOfwrlo76O2&#10;iO5nR2PDKf0rodKuJrmIYnO3aDmteQlyZrWNn84aPG0dwaZe2bGUqvBH6e4qKzleO48pH+Y9BWsF&#10;IAaTAPrXHXpc2qHGtbcy7dEVSJIhvU9cVleJrT7TbNJtb5R2roXiUzmTJYHgYORXO+JNbhtQ1qsD&#10;mUnAGP1riV07HS5xcdzmJlW1s/MZgABxmodI1+8MpjtoA4AOc1nawuramGH+pVD0buD6Vf8ACGk3&#10;ejQyS3oVmmYFefuj/GumNHmV2QptvyJnmWS+SS7j2H/aHSul06WGdAltGzY4BxxUKf2fdMss1u27&#10;oGHeur0qCwlQKsTKcYAPFZSSNYQsYqLcLcoWjZVB6VpxSW7SCNkYOeMYrQksGEuY8snfdUsdvGzA&#10;ugDA4yBU6FqNiIQlAdoPtS3DvFBuZhgenatOONO/TGKkudNW5tnjXAyO3WplYJptOxkqtvfW2dyv&#10;xwM1U0+dbO8MPmKD/d9qynjfS9Q+zrv+vODU1zbrGTKrbmYZB9KTg7XRjfqi5r8djdSiV3UvjBx1&#10;qDTdQto4jFbrtIzniuNvLXUb69O6Z0j3YwGx+dbnh/SZ7O6670OB1zmtoK0dWOnq72NMSXV6NojK&#10;rk8HrVI2JjuPMU7W6kd67izt44oV3RgH6VnanZo7maMY67gaibVtBNKJkw3RVD5jbvfvTjPEsoZT&#10;8rDn2qG3ktFuGhyCc8g+takdtZmNiqqeD0rnkCk3qSR3MAhGDk44YVj6vH9rCjc2ec91NYep63Hp&#10;995JJCZx14FaFnqKzRHZIrnPBB6iqhF7i51JaFBreW1QhIgyg8Ba1tHE/kBihAam2s8fmFTIOfSt&#10;axdUOzK4PStHqawbK4LI5L9DVDWrdZE80EsMcYrU1dWVQY4yeeoGRVdUPkbpgVA68Vly6mid1ZnE&#10;XKytKUSLoecCqF7f3VsRGkTKfQjmvQozZKpxFuJ745rB8Qp+9Lx2ny9m9K6Fhb6mM5dmYlu+sTxo&#10;sts0SMMlwOo+tdTo1jb29uOjSHuKx4L2SSJo5JCp9OKuaLeeXLskkzGe57VSpNLQ3p2Rt3VxLbw7&#10;+Co5PsKjtb631BfLkjJ5wTS6tcxwW5kAEi45CnIrG0rVY2uAIrcKRz/9aqUNCG1zWNhtJiBZV6Nn&#10;BPauXuvD9yL/AMu3tZW8w9AOK6x7+SQcrx0GBjIrIvb+6gRvL83bknaCelb0JW3MKiSd0QXthHod&#10;p5rXReQD5kA6ewrmdT8Q3TWe22RneQEbcZNVdavry5uNsrOkWc8VlXGrR6fIFRsZ6OOcfWr5eeVz&#10;m5273KRW6W4xdq0bN92u00bT7dbMyXE4kBTOB2PauXVp9QuVaVcRg/e65rafdFEioxCt97HeuiTS&#10;jsFuWJP5jJOyw/Kh71zniK0F9crtkJfGCB0rqbezmuLc+UrEEdar/wBkz2swYxs27ofevKk2pcxU&#10;IXtzGfoNsun2e13AJHQmuh0iRGkG7GD2rJvNOuZm/wBWwXucVraLbGEKk35msWm9TqvzHS2UabQV&#10;wKsrDh/M8zHtjrVLd8mV4OOlWImZox/Dz2rKxHU3r7S9N1lhLdRqZwBsmH3hUtjbyWjvbyPvRfuE&#10;Vk215sA27t6OAy962FVbj5wxBTp9K6JX2bJ+LfcmuVjlQK2NwORVa9UbAzAhVGSewp90ohgaW4yY&#10;lGSR2qCG+tprUwxy7ywxkjqK3ptxVy/U528htbvUz5E4EgYEgDgitb95CUjijJR+hHapofDunpma&#10;1Jimbk4q1bqBKEbOR2HenKspMiUXe5FC8saFjGwAPOanWT7Q4CAj60r5Fw8DEkEZXPpTYm/dbkHz&#10;RHBHpUezC7WxS8U6fFdTQmSMsoB5HGDWLHp9tA7nacY6eldjO27avl5zzzVG509ZnYpwrDB9jXoY&#10;aaUbMmT5jzTxm1nB5Unkhm3ALn9K0tLeO3jguWO5HA57iq3izRPtGEmcL5TZJ9qvaDa2kd1b2k80&#10;s3HC54+lbYhRlEzqSakmdLY3ir+7LFs8gjnNN1hvJiZuQCvWpDaRW04kijVDuCkNWpKbKZPs9wob&#10;jsOK8/2auaRm76nE6bqUf2pI7iLIJ+SXPQ+lby3Q81oz90j5h3qHxBpdvbzQSW8ZaE9Sv8Jp1tFH&#10;NGX3AlQMn+VZySTujVXTFuIpHtmtzhsHK5HWlg1AeSF2kOOxBq6scTQqVmUSKvdvvVnNeOZmiOzy&#10;s9fQ0XVrjexfWxkurUyhimDwh6Gnw6VGpLbvmA/WoYL11AQbh7dasGWdrmPYhYdzjpWLk5DVraj4&#10;rNXVkKqCR1rKvtLurfcY2V8dNxxWtPFLbv8AaDlgP4atafeW18gDpg9sikly7lKyOS0S8uYL+W0v&#10;IGjCkbSDnIx2rqUa1v4/sd5Es6P8p3jOPfJqprGjP5ouYJcn09Kh/eowbnG3nAotH4olJSizj/iL&#10;8KrxbGa80K8KogLeUvVvoetfPHiDStR0y7P2qCRBuwWx3r7OstYjaAFpgVxsOewrhPjF4AfVPD11&#10;qWmhWmiHmeSo5Ze+DXoUMYtIyB0VV06ny9HcM0gRGUOTxXY2Hg6+1K0WSCeMTFN3lE8fhXDTrLaX&#10;WWjZHRujAg5r0HwVrMkLi63eXJtHIPArevzR1iebUTjOzRJb6qttZJps8Ziu4Mr5hHBxXV6BqTHy&#10;pJryWCVeUcJndVOWfw/cRiV4VkdifN9zVe01qxSUpbeX5UfGx+h9QK4Zvm6FSjbZ6Hrug6lIxS8d&#10;EmiZeD02nPIrXN0jI5Q7Sx6gZxXnmh6ughMiSBYXwME8fhXURzNbxb+of7rA1zvRmkJaHQxh4mVd&#10;uU+nNXbe5t5odncdaz9InnlgDN+82nHqcUNNBHqcgEO3+9t6/lSuma3srkl/bBZFuI1Lb+OO1Z8s&#10;nlzvhiSvYetdLarBdWg52huQ1ULjw3HuBtZejZbJzuqHJND5rlKwvomCSTHy5eV6cGrpnjMW4dUI&#10;yc02/wBH3af/AKtjIh9OtZ1/JJYaeZfL+Qj5ge3rWfKJXZ0FvdwTOgjkBJ7DvVkXFtcSmOJj5qdV&#10;YenWvMdK1Sb+0M2MbmMtyWPSu4s2mV1Yxgk/eZeuaXK0ZqerRszOuRIqlT0I9K5zxjbxzW4nMgVs&#10;jrXSW6/aLcFsg8rg9awvGulyT6JN5TZYDsOa2paSR005HPaTY2Yu0m8oDjnnhawfGGrJZ6r5a5eJ&#10;fmjfOACKdFeSW+lyDzXaRVJZWHP4Vx+t6xG7CxuFUJcJ+7ZuSHz09q7Y/EOOkWbVt4q0/WI2sbgu&#10;96X/AITxj3rnPizpaWSWYjKnz0yAOo4zUvh60gS7SOVUSdTndnBP+Iqx49spr+8hIdSsfDA9hjtT&#10;U+SorMIXcJNnlGi+c3iCH5JFZXAUpwwNe1aVe3KwJFPbhnz8zquMirfhvwtpM1rBegKZ1HBAGRWm&#10;ssNpctC8PmYBGPenUqKockaTvz3HQF1xIm4d8HipPNWTIZRv689q0bdrWaEcbeny56e1Jc2tvLgW&#10;+1SOlZKxtHyMoeFref8A0y3cjvsIGB64pmn+H45JXEs7oCCAFwQKuPcXFqJLfzFUMnTrVGwupDCU&#10;t7sSLIxHKnd6UpNlbepLaeDILYvNBcm6k5PXoahs49Rt78iWIlyOg7VuaKb+OJmkSNQnXaeCKkjm&#10;e6neSOJcg9c4NQ5O2oJKxBp0x83y7i3dec/NXQ2clksQMe4Y/Ssst5k484EFR1x2oVv3m2OT3/Cs&#10;rN7FwNhHZQs8cmRnBBNPtbiVj5hA/wAKyrebJK7fl/iwe5q/aPGksm1TjADc96uz6lmpDNvGZMAj&#10;rgdatLeRwsEznPWsm3uNsrKvzHPpU024Hcy8GnyXBMy/GlkNTMcajHlq0rkevavCtbtZHvbq3Gds&#10;bnccdK97kYCK4kLDc4+Ynso7V5Fc24m+0XYJC3Fw/JHUZ6VvR0Kk7xPPJN2wpuyB0JNZ0ycnniul&#10;8RWP2OQMI9oYZ59O3FYkxyOxrqRg1ZmVcLsGeoNVxk/Srt2Cwx1H8qqDhiDTEOgZvUkfWp9zcZ/W&#10;oVZYx93tyKdvBAZcUMESOy/dP8qgIIbvinHr/OpPl2+2KQdREbjipYXJPTNQ4AXirFooLhSW9/QV&#10;SJkalgvmEHO0ZwK6K28vaFRiVHcjrWJBPDGikESEfxZAC1dguo4+T8xPRVPH51tCyOeVyzeu00gj&#10;VeB1Pb6Va09IIYzcz5bHyof7x9qjtIvOTzJDtXG4fSpHmj86JXOcELGn9a3izKRduNQjjIhnba+N&#10;xX09vrVdNQaYgbSEHcGuV1S8mudReTeRGrHpzmt7w+vnFXZcgduuaUrt6Cso7mtGs1xLujwsY454&#10;zVgeXAPmfk9hzU6IVIjbG/H3R0Ue9V5rVmcuqqpPUnPT6VXIHMIbjzOinC8ciqrTSEnK8D05qyYi&#10;fvMwA/Gm+UpkxHHJjruYjmosyrkUTIygsrntj0qO8t4ZE+VvpkHirZXphc/SnLFvA+bB9KTRVzCa&#10;yXrjPuaqy2aScHKj2roXhcsAqjHck1CbaMDnczepGKlwRSmc+bfy1Hy5Hriqk0AkLAjC+lb95tA8&#10;sRnp1rOkjYqdqn6YrGSNYzMqU/OVVRjHGKY6fu+O/wDOrwt2XJYck8ZpjQnbtAP5Vk7midypb252&#10;lm5J7VYjg6Y6VPHE5KIF6nk1ft7UquX4Hb3NUlcGyklunlPIy7SvTP8AOrdlA4gDYwWOelWZ7VWU&#10;K2dpxnBq2qqF+UY9AK6YRSOecildyi2hCq3ztwOO9QXshjt9pJ3leaq3DNda2y5OyEYAB4zUuqnI&#10;+gAz68UVHoKmtTndQlZZfl4IPUVly7i5Y8k9c1oXmWcnvn8qoyfeya5kdTHWoLYHbHT1qSYqi8df&#10;amRgqtNcFiTTAieRi3U++KnyuzbjFQ7QDzTmXI4/Cglbg33uhom3DZxwf0ohAx8w+tD8ybe2OKYM&#10;Rvmt3z2GTVexU/N1Ix1PrVtlzCyZIDCobXcEZewOKaExrn5hSkAMFwTkZoKnf83rTnQM4xwVoAjX&#10;GSoP3T+dNZS0ny8c1KkeJWYDIzyPSnjHmHgY20mCRLZ5BOOmOa0baESSL2UAAewqiibLbYW+8QTj&#10;uK1tNfzJN3AVRUspE77UXHYVag+YDHPc1WvhtVEA5Zsn86uWZ2Oo/gbHNKxNzQtYQziM+nU1ehty&#10;JF4yPWo7OPN7HnO3ncK2GQLuypGKqMSZSHWsK+asjDkcAHp0rQ0W1dPOmfnccDP9Kia3dr2KOMEc&#10;rmt2RI0XyUb7vH4mt4oxk2Z8Vks0hLDLzHHPpXTWiJp9rFaRrltypgD1rN06PbfRsF3R7lUADp6/&#10;jmuk02MXviGSNVAWA7iPfHrVAa9xZtbW9jYqoZnZpWb1I6CnacZ11R5CqSIoEajHf+I1dtk807g2&#10;Sg4rb0Wxj+zibaCzE7vrWchx8zRhUrp4mVMgSBlJ/u12Xh9lltlxwynGKyNOtVfSAiYKo2CPSuk0&#10;2AJGrBAuQOBRYZdFFGabIwRSx7DNabEnBfFLXBpkW3cNuz5uema+f9c1eC6uSyyIzZyCp6/hXbfG&#10;rVJ9SvJ47XcSvGF+leYeHNB1PU7lpLiFI0Ugv5h2k+1ebWkpNihFtmtp91KcZYsCf4q6Aa4IbcRx&#10;gox9TWBfNaWsy253A/3QfSm3t3b22yZwVQdm7++a53FM1sl1N/T7y6uLh5JSUUcbfX3rorK6ZolV&#10;shum7PFeZnXpnv8AELbUbGCD2rqLe+uTYh3bcw4yPSonBkxXKmztrW5bb8zFlA/KporrdLtXDnsO&#10;9ZugxXE1sJJE4YdqufZ4be5VmnEJb+FvWsmrF3bSL8hklT/VlTWLq901rKgljfDDgjv7V0NvtdMq&#10;wPqQeDWbr8bx2pmUb1U88ZpxYSRmuLW5tS2QAOnYivGvibrEen3yxQkKQTkjuK6zxl4huIrRxbq8&#10;ci8EoP1rwbxXqM17dO9w0hbJ+9XXRhd6mVWeyRd17xctxGtqSyRDqynNJomvmNEWKYsR8vKcAelc&#10;bJbzySqDGwUnhscAepra0eOWyuPs80Ry2MNXY6cErExcr3OovNJe5ie780M3XGO31rLi8KX+ogSW&#10;duH3+vWut8JzGS5Ns6hd4wBjIP1rvvD9n9k+7BkHpgdqxliHTVkdEKSkzyLRPhn4p+0farbNs8bA&#10;qy8Mv416F4c8P+Kob2FdXVXh7zq+6vQ0vvLi2SRnI9OuKfFNJu+SEsDXP9bne7OhUYdC5GrQQLBc&#10;Mm0D5X9fQE1x+ssZdTkAlG3OA3pXcS2bXVo0RXBI+XJ6GuT1DRbxnZhbfK+SSc5+lacyr6nPVTgx&#10;Dof223ZRMQxXisVdJv8AT57iEzNJGf4c54qzHrVxpJFv5DsM4x3FX59R+0RLMuCxqIQcHdIUlGeq&#10;POtWtlTWPnzgna3GKXy7S3ukuLiMyIn8PTNbnihraaSGQQkTA/MR0NctrR89PJWV4mx1Hb0rojiL&#10;OzM0rXsZfiTWNPnlZo/Nj5wU6HH1rItdW+yXkd1bluCOGHBHpUGoaUxJLTZkB546j1ptlCtvEwlU&#10;S+ijtW6rImKd7s9I0y2ttUi+2W7oj4BZHP8AL1rWvZVjslIx8pxjuPrXJ+ACreYpmZOOEPXPYiut&#10;nt3FqqiEkPyzk5yK05y5XsYdlJNc3ojVWcE9McV1VpFdyxmLnzEO35eDip/Del2kFlPN50IJ5+8M&#10;j2xWla6vY2tsrQRBrluDIDyamVrXuL4Va5kz3U+nJ+9iYSA8NmrNpqkl+vl3EuzgdOKgvbtr0Sfa&#10;ghIPykEZxVCW1tYVWSO+KSj+Bulc7knscz7s6ywtkGFjuZAep55NJ4kjsWRUulL3GPkION31rn7P&#10;URA6mRwzL0APWuis7/T7ponvI1O4Ha3YGspIuGrOBhlvl1tIYLYG3U/PvyWx6ZrdeOaSYC5jI2ng&#10;dBXbf2TYTRzyIoy4GD2qjd/ZZgsbqodcLuxzST9yx2WsZVpLHCDthGB0rVtrhdgZPk9vSsi+tnQn&#10;a/PYiixdlO2ZSffNcrTS1N1K5vW+oTK5X7ynsTV2K5STncAe4rGhWMjcGb86kaQowKqD9aSSYNtG&#10;ysgY/L/OrVrcSKQAePeseGRQu/cQTxirtrKCOaHEaZozafbXTidkQNnniqU9moDbI1BB/OtCA/Jj&#10;1qWMqXwcZ6VmrmUjhNels7axlby9jA5xjrWX4XuJ5ZGlWVjCTlcjpXda7pltcbsRrnGeea5KWOHT&#10;51XYArHkDvWsZJqxFO6ldnWWlxLKmzdzj1qvr1jf3FiVtt4yOSKyRelTuTIbtXRaFd3Lptlyy/Sp&#10;SNJJTujyZ01fSLp/Ot53JYngEgj2rd0bWmaMtNGygDOGGK3fGNxb2sysdykN0LVg39vbajbH7PIE&#10;dxjjsa7Fho1Y3RzxbjFpdDltavLC+1hopMZDcFW7/wBasXSyW0AktWbGRxWDe6Tc6Xqv+lRlgWyH&#10;9a6Nb1Et4vNIIPGTUSpOnoTT1iQ6dfMZQJll3fToa6+yux5Qfdu+o61yktzan5k3Bvaui0K6tJI/&#10;kRzt7nGKyktDojI1rXU3MgQEc8AGr11uaAMUG09RWJPCzTs28L3FQXervZQlTIPYms1ApyVia9mW&#10;NyI4iT2x3rnvEV1qj2+23tXBYYORgj6Vd0jxIskxEsCkDufT2Naepahb3oUwS5PAORyPwrtWisyZ&#10;RTW5wfhuHUkviNUtpRGTwWHIrr5NL+1xCS06j+GtLTQrI0cyqy88ntV6zhihkDREY7c0SZvblVjh&#10;tSfVdNfC7kBP8XINWrCV5UE6QosnfA610uszQu37yEHnnPQ1V08I7FViCDnBFQ56EU43e4unzb42&#10;R12v2BFJJsYlGXDd81pPp21Q0XDdxmsbU7fU1Vnj2tj06mp5rsuSstTD13TI5SXZhyOMVztpokPn&#10;kovmv0+cDj6VrzXUiybbncTnpWro9qZlWZInC+4wDW0aqijllFS1Rzz6L5QDRbo/m9OKmWyfaRIh&#10;DA9R0NdZdShFKtETjnO2seeZlYkQuBnqy1jOsznUrPUk0eVoYjHIAoH51o/aLYjy2Zcnt61zLX6i&#10;52xzKjd0bjNOM3PniBwR37VzzldG0Zcyudbtj8vLYI4GDTXsoP8AWbM9/TArBstXifZHIsmOmNta&#10;F9qzLEoQAADg9ayTZcpRSua8doWRfLGRjrU9pZsj/venpWZpmoy+SFLBs962ovMmiyHJB96ottPY&#10;rPdWEjNKjgyZ+bBxV7TryNt38XuK4do0kZIg5BZsHscVq6HK8V28Sg7QSrbv4q29lfVkOVuh2YmS&#10;eF425VhggjqK5PUdPbSJ3myfLLZjbPT2roIJGUhgp21NO1rqFtLZ3CK6uMFWGce9FNOJopJqzKGj&#10;agrqCT8xwDnvV+TK3AlU8fX9KoR6L5ILwyMVAwR2qUSSMieXtOzh/pUNe9oSk7WJ9SmDtGysI2A4&#10;NLburxvtkCuR1FSebEsZEiBgw5rGhWe31D5U8y1kOCF6qPet4tkT0Vy+ZZrZnhuJBuU8E9xVZdW+&#10;zzPmMyRt1YHpUniZk+yiVMlwm0Y54qhpjNfWYeaAxkHaM8A4711pxtcymrWMzxhLAbqWOORpIpog&#10;wUDAz6GsbRZ7nzfPlmjil7YXBAq9400jVFvI5bDEkbjkN29qwZNC168uoo4gYpFIO89M+hFOT93c&#10;K2qPQmnSaGGWUthxw2O9TQxJJEHEp3kEDPeslri50yyitb6NVlUY3KcjPrVtL2FrVGPCv91weM1y&#10;ucnohxXuq5ftJLlZzbXaq1u3CyDtnsa5VHmtL68S4mcR7mVVHQV1N5cLbacJpckdOBk5rI1CCHVt&#10;HmkswFugmSGGMiqjHubwStZnOaPrMN5d7Y7pmVXMe1hiuoa1SON/PGVYc4rmdA8N3cdyZLmARQ+u&#10;RlvrXfaTPFbRG3k2ypjHzjP4VrKhd3WxipWm7nNaC13HqLl5lmtRkKzcFfauxtpGZVC7WXHG1uRT&#10;ILjTl3RGGLDHkYFOSSC3cGEgqew5qKlNR1LjLUkMiK/k5yccI1Y1zb3ti5fcqxZ7DoPrXQS/Z5n8&#10;wKu88lhT7xkltH8xA6j73GeK55TjaxtF3dnsUtKmNxah/M3US2kztuUD6U7TxBDjy1UJ7CrzTRry&#10;FP4VzuyZpBtaHK3enXFrcPOikRnkjp81dVpkwk0owuAxwQVb0xSjyrrMbDcCOc0fZWiYmMg46VMp&#10;31LTTd0fP/x5+Gs1vOPEWkqZLSVcyoBzE3evHori4sWC8hfSvt9pPMtpLeeFSDkOrDINeJfFf4Xz&#10;XP8Ap3h/TmdWJLxxrkr9BXsYXEKpHkluFelGoufqeL297MobZJgSDkD1qmk0kdxks3XrnrVvXNB1&#10;rRbnbfWNxbMnZ1IyPWneDLA6x4jS1mY7dpZjjjFdM6fKrnlSTtY77wRfWV54VFvcSD7Sk2AnfHrX&#10;eW8eoR28PlnfEo4GcmvHrmxaDWLqPTJCohf5O24V6D4V1bVDpohmVVO3IY9vpXmVqdtUOF6cuVno&#10;Hg+aVrqVmkOV6pWnEokmmnjA80HnntXCaFrTQXLNnCqTvY+ldZbSCKBtURy9uRucL1+uK5bNM0cx&#10;NHvb6K+kslzKincAO2TXYWV5MXUSRFSB1zkNXOSeTHbreWOVeTk5H44rT0ueZoldsFTycnkUSSYb&#10;anUo4nt2Kr8w4IrPvNPWe3MUhBU53KfSkt7qRNrxH5NwVsDIrQNzbyI3m4QDr71CNIyOZtdBt7dy&#10;LXy+OQMY49K0Y45vKQqAp7A1YSG33s0LE59amC7R83OPSr5rjS1Io7ho4xuGG9RSwzJco6SdzjFJ&#10;JGrSBd2E7rjmkiiWJz/EvrV8qtc0t2MvXfCNnfWz7D5cjD7wHavnz4w6PdaRPa221z5L7ll28HJr&#10;6lifK4LcVg+M9A07XtOkhurdXcj5JMfMp+taUKvK9S01JOLPmPQ9QvtZ1aztxH5TRKAGXq3rzXX6&#10;pdRxMzeYXZDyuOuKl1bQ7jw7drHFCBlsB1HU1nX+mD+2FnurhzHLjerHHNdDSk7mCjKFzXtdbht7&#10;L7XaXUdvhwGiYYOP5VPqWp28MxZ5iWkXeg7gVWvPDmg3MQRL4QeZIEj5AAb39ay57dnjk0+Qq0kB&#10;KRyjoaFCPQEmjptH1A3tn1UOe4rXikxFGxbJU9jXK+FAtnorRXLgXG4/Nt7e1blpMGs1G/hByT3p&#10;cutkKn5mneItwGlDbSBuH+0O4qCOzlklWaB12LyyjvWHmVr6K6ivWVVbLRYyGH9K2rO9ARigIHQj&#10;pis5xaZd+5tWs0NsFGyQNjkgZFSQXlt9q2BVjc8kdM+9VLaX7QRggNiq0scf9ohZEV3QdR/Ks+S5&#10;e0dDpVhjucrkKSAVORzVX7CYbxB0H8WeQaglmWBYmC8EjvVywv1kba6AENwe9JJou4kVuoy0XIU7&#10;jn2ohkQ3LBcKzdmON30q/Ou1v3bcNncDxk1UdIvMB2AlemecVsloBNC7Iu50Ck/ewehq2JFaMBnJ&#10;461TjfegwpHYg1ZdQsecDBHb1qbAZ2sS/wCiypGfmI249a426tUH2a02bmALOMcZrrtRVxLCxGAD&#10;k+9Y8O2TWbqfaCI1CKPfuaqDHLY87+I6xyXaQhRI4AAx2wO1cLLCy5UnHtiu+1aRx4huJlRHKxmN&#10;AezHvXHaxFJDI/mZ3Z57V0w2sRPUw5FUSHdzVW5jKtnHWr8jKxGByKikC45HNUyFsVtqMmG5NOjh&#10;KrnO5f5UyX7vpSwSNt2546Uw0JZBkCoQ3OMU7HOw+vGaQDEnynntSBiMe1SxHB3c1HKo9waltTHk&#10;b32g98Zqrie5oWKCRvnxtXnB/StaGJpNojjJPrisqF0Gz5gV9a00vMgJGxAzk7DVxMJI01Zo4juJ&#10;PHr0qikjPdGbb91SfyFOExf5RnnrT2Xyrd8feYY5rZMxtYyJY92GiTPmycYrtvDVoYbNAqgM4+TP&#10;p3Y1zejWfn3Kpg/KxOfY12dkVb93H0Hyg/7PrWkNzOV2y7DFGq4z0+8x7mqd5dAZWFS5z1x/KmT3&#10;DXMv2O1zgH5v/r1YKrb5A5bocVo2NIqRpdSH95iNfQjmnHame5zTWZ2k64pGt92WLn1rK5STQzfh&#10;iSc5pVcn+E05vKjX+Fz6Gkckru29unSlYd7kEu4kMZMgdgMUz96VztyvapVJwoVDuznIFQXEkigt&#10;vz64pOxSKzKxOCD9cU9oVVQwG7jmpLMPO4XnFaEsQGU7etSkmO5gyQlm5UbvYVHFaNye/atWWML6&#10;5pyQ927VPs9S+cz44Qiljz24p21FIYgBjxz1q86Kp28fSqLoguFmkOEQ5INUoWJchlwWXA9e5qaK&#10;Ty4d7c5GBTLxhI428D3FKi+aVhBq0RIzrWENI0qqPmfJaodWbau0cnFbcsPlyucKsY6D1rnNam/e&#10;FemO/tWVbQ1pLUwrk7WYDj9arFccmp5n3E7sAD3qrM45PNYHQHmBR70xmfB4qIfMA2cU/dkEBvwp&#10;iuKMEc9aJDjlcZ96cmP4sZz6019uTjtTExYm+U8c0ihmmOaTPJpyAnr1FFwepO/zJg1GfkhIBwfc&#10;U5X3AAgcCkl3bcN0pXDQZChl5ZsY9utMjLfaJY+N+ePpRFKpmXrjPP0qS2wdRkZsKpXHJ9KdwWw2&#10;HIlaNzhjk5p8ikwkxjLdsetOlCtqMO3JHOc1eWJRIsuMKp/OgNSrIrGeKPIwEGcd2NX7RgJ9igDe&#10;4H61DCha8Y8jjcKlsV2zqx+bZKMAdakLGnrEbLdqox93j64zVvTk326lueamvovOnjJAL7dyj26U&#10;7T49oliY88OB9ODWiV0ZN2NvSULKZGHQ8VrzKskb44xVHQGWVTHjgYwfatq3g3W87bc87B9auMSG&#10;7l/ToVxbzNn7gJqeaHrJk5Ln8xU9jDtto4zyVUZPqaszxrH9nt+Mv1OPU1eyIvqNtmEK2qquWY7s&#10;9OK6XwtCBdvMVYNKzYHf0zWTbWq3GogqNrRDyl9Ae9dL4Vgd7ea5b5dm8RjHYVDZaWhp6VGWu7qN&#10;QNioFGB0NdR4ftWDyK2NhGV96xtNjMUUdyVw8xBcetdppFsDGcclO/qKlD6FvQ7fbFMuPvYyK3ox&#10;tQD0FVrKDy/m9RVvtVpCEPWsjxTdtbaeSnU5zjqBV6/m8mIN71xfju/Y2IKZ3R5BAPUVlVnZMR5z&#10;qlk6XUk0illkYsrA569qitoYmBLR4UZBxWil9G/yTEYbt2qtK6Qu6L0NeTJu50R02MvU/DljeyJN&#10;Hw6nnJ61Nd+HLO4tRHIFdMcgj9KW8vvJA4G4f3etSLc+aiYkOCelZ87GknpY5vVvA9mYVaz3Quo+&#10;TY/H0qbwhpV84MN4CArkbiMZHrXX2MLfZ2ZWwB0zzk1Ue4kXeqttI6bT0pupKw3BJm5a7rSKOM7N&#10;uMZpb2ztdQVWkX516H0rnoNTYIY5JlY5xtYc1cg1UIwHlsc915xWHO7k8ty9CrWRIB+XvU/2oeWe&#10;N4/TFZtxILj5xK6inWl60DeWyKykfezyKq4WKN7pFjNumjhQMeSuO/tXBeJPBOj3s5murVY3bOHj&#10;HX8Olek3zquZI+Qeq+1YF5dL+8U4dT/Aw5H0rZOSWg/ZX3PB/GWhnw/Ogt5gY24AZf8AOKl0mGO6&#10;gVr61T5V+SZQcrXXfEKG3vLZXmtiDH2Peqvh+zlh0dpooSwZTtDDtXbSk5rUyjBxkyrocAs5hIZI&#10;2LdGVuDXVabql2suRIDD3Hp+NeSRpeQ6pNuLRwiQ47g816Lpt5aJYrE10qSOAcetRWSTNKUm0dol&#10;4kmACMn7pHetDT7iUgqRvA6YrktHvJlAVmVoycZ6g/4Vs2UpiuWeFjsYDOOgrikjqidZp96yuCxU&#10;4OcVq3klxeWpeAJtcYYdCtctDEyzLcfKePmIP6Vry/bJLQ/ZG2nGfqKqlVdNkVIc0TnrnwnqTXzS&#10;z+QbdgTuZxlfwrnddWSxmEUJWRB1IGB9a62Oy1ATstxdNgrlVB4/Gue8RaTqJTdt86Inv3FerGtB&#10;rVHC6c4xsjG1CylvbP7VCjFv4hXJXVvITukQZHBz2rtdLvLyMtZW+0JjBBG7j0z2FR3emxzNLJKV&#10;3kbgc8VFWnFu40tTg5oAsTHZGxH8A70ljDp93Fsktfs8pPEgHWuqit7WXNoliJpAPvhcc+xqmDNb&#10;xSQXWjxygN/rFByPyo9nDpuO/Ym0nQ7XT7ASSFy2OHU/KR/Ota3uIDCQd4ZuhJ4/EVJf3FvBpiFo&#10;3EO0EqBz+FQpJDeWx8u0eM4GPlPPvW6Qm7uxXmaON2W6h4UfKUJp32S38lmVgVIz97pTtVSVmQRw&#10;OEz94dqhgtZJFlt2sWZmHEo/h+vvTUbkNGXLLBFN5l2szRjjCtg1Ffzadq8BWOR4AOwbkfjVnX7K&#10;b7CqsfkB2kgYINZvh3Qx9pB3+ZnoM9a5ay5dh04czsxmgpN9uOmtNLJE2Ns33iM+tdlpGlT2soju&#10;J5WXJwx7fStvR49P0+MNLDGsgyHbaMitE6jDcyCOFEfHYjBIrknVl2OqNOMS1pMiW9uYpLl3GOpP&#10;SqUsE7Xh2DdGeQw/rS3lpKSAoMZznGOPpWduuoZ2ZdwYHkZrSLfKEoK6NqbR5ZIsiT5vTNY/2eWB&#10;iGYMR6jFbOm6o27y5RuPvU99bwXAEqHk81zXd9TVpbozrU/u/n4bFI7SRE7gGQ9D6ULGyMVxwP1q&#10;xKVEOGwQe+KVyXrqGnzQuGVhz2NWk8tZt25vTisJZnjb5CB68Vp2jBlVieTiq5rA9TobK4GzbnnP&#10;epc7nzv49KyMvCdygA+tOczYLQ/f9jWV1cbS7GrexMLdpFDNgZwOteQePfEUdi+0sVbPORXrFhdX&#10;Yws0RBx1rjPiH4ds76T7W1kJArbmVWxW1GClOzOXERkrOJyvhrXpbmRWBZxnOCMZr0fTtahjt98m&#10;7p0A6V5pbf2Pbk/Zo3tpR1Rm7e1Ude12+g2pZMrp/vZrslh03ZF+1tE7TxXv1ZfMRj9AOtc7o0eo&#10;Ru8LABQeGz1qXwpqFxOM3EyI/Uo55rd1O31BLdpLUQ7GGQev511whyInlUVzHKeIJtTuXEDyRRpg&#10;gMy5P4V5xrUep2twP9KmG1uOe1dBrV/rNvqafaIgYWYBSB39KqXccmreYrMsezjdQ15GStJaGZY6&#10;9cxFYp7hmUdGbrn+teieDNV+0R7UYHdjbivJPE3h68s2LSTblPIZTwRXYeAZUsbKN2MiyKvPHesK&#10;tHS6NqT3uewOGuIRlvLOOcVxXiq0vZQ0UMokweintXOal8R47W48tVyw4GDWx4f1Sz1RTdLIrMR2&#10;P6Vz06clrYcVGq9GaHh3TbuGFG+WTjlG4NbUdhLMCUt3R1654rIfUmhuQsbY3Dk5rotJ1NnTmTLf&#10;3e1ayb6o2SUthizXUWY2GDjpUlj9sWXzM4X69/pUeqTXBJkgjUnH8RrOstdk+2CCa3YZ7gcZqOeN&#10;tAUW3qdBfo91GMfK/wClRadbXkbH5kUZ6noaytQ1iRZB5alQOARzxWhpt75yB5ZAW7dq5pyaVy1y&#10;rY6G3deFkkJ+lW4/s6kK2NvY1gLdK+WRgKel6ycStlGwMVjNylG5m5u5vXGkaXeESmFN4/ixVq20&#10;20hT5ccdOKwvtnl4MbcYzjNW4r1nj3I+V74NcblLa5N9zWNhav8AejU/hUN1pVhNHtMaKfVapRak&#10;VYKelWTdIzA9D6il7wcikjkfEfgVbjM9moLZzwPmBrmbu3uLNDBcbio45XGK9bMjbAwasvWNLh1K&#10;E7lAkx271tTqvaRjKg43cTzmCBvs4I24XsetRPeIWCuBkdD2rVv9Nnt1dFV15I5rnrTQtRubhmWX&#10;aM9/88V0qN2ZNzlokb9jeI0a8Ar6iuiS6aKAGMZ/lWPp+iTW0A3Hd7YrTggnEeCPl70WOunF2MzX&#10;bNItQjkt4NsTYYbQeG9alicrfxpLkCTqcd66SaKPKoyFgOBz096nW3t1C74QcdOK19ppYzldjrBw&#10;q5HQ+tXNtv8A65kGW4rGg1GKKee08tswtjnvWra3UbRA7QDn7pqLtO4k9bEpysflpnaT361QntI/&#10;MOzMch568GtMXEU2UK8026tWkjV0blSCCKOZM0T6GQIbpIGSYAru4I9Kgs7qGN5kVyWQcg1tpHJJ&#10;HIrOA2Dj3rnJYInvCQQj45raL01BpWuWbO8huI8RKZGQ8mrF85XT/Nt4gQv3x0xz1qtpiQ2jblZR&#10;kjd82BVr7YYrpUAHluTz2IpKXUOV21INM1BJoV8zbtJ6lsir0aqwdoVjLYyMd6oX+nx5/cbUV85C&#10;9AfaqlhM9mTG3zbahz5ncjlaRoX1rb6kqySpl14PbHtWbJpv2W3eCBNgzlQegrQMiTYuI3IP8QB6&#10;1T8Sy3UNjFcW5BVjgk9QaunJt2NIq5Shvd9s1nqUYDRtzxkEDvRPLD5sT2LLhkKsF7j3rzzxjrOs&#10;RK3kq27+99an+GMt1HIP7Tmdw/zL7Zr0HT5Vc5q0+TRI9HjuD9mUyfNg8joadZSZmbzrdkU8qQet&#10;Ri9sIP3hUyBWw2BnH4VK2tafMdm6NG+uM/hTVW3QVu7EubaGa5DJIYj9eKmjtbqKfbGQfUHuPao4&#10;Gtb5fLXCzrzG5GOamkNxM68YdT0z3FcmIq82xrGPUuxedbyfvMMrDse9W0vIwH78YYCs/wC1TDMd&#10;zCAmeGBplpGomkVph8x4auFpnTGKsaIaKRhGihRtyMdBRE7MDG3Djr/jUHkvG6+x4OeMVLNCyzJI&#10;vQj5vrUpMu1i7YJ9n3Oz5DVeQs24qeQay45JCu3AwPWnxXE0GVZ23Dp2pWGR3k8kd2ysg56c0msv&#10;enSI5bG5e3uAcqUbbn2q432fUI18wYlxwR1BqMQRXMZiaVEdOV3HkVpCfK0JtM5ueY6zZSxeMtMh&#10;1C2iG1mGVlx6g14Z4/8ADVn4a12TUfDa3EdnIDjzeSo+te9a1b3kUVw0iFodm3g9RXJ6zcNcaBFp&#10;95aJNAshMZPX3Ga9ahXb32MuRJcr2PneXXZvtaTRoSxbkjj866231u6k8P8Am2ixpMr9TkkL3OK3&#10;/Efgewj0yTUIwD3CjqPpXlhubrTL3MMjCJj8yjuPetalGM1eJzSpuLUuh6TpOseZbo8YG/jep6mu&#10;+s9UkisrZI4yY3z5qe3XIrxvRUa+/wBIsGJkTDPGDzjvXsOj3FiklvbXMc0RMA8tmHDZ615laPKz&#10;BXc9zpbK7hmiV2A8tuAw5Ga0rSeOzmQcPG57jP5V59N4ih0gTWksOESXcjdQQf8A69bNhrlrrUEc&#10;mn5Mq4GM9D6Vzyg0bNpaNndXN7HYz/Z41DK4yGB71YsZpr6LzHQKnYetc7p8cs9uDcHE+eRW6Jmt&#10;bZWK/IBg4qYxuaRL7wtFGWj6N+lV7AzCf96xKntUllctdWbKo3bTx/hUNu6mVgw2lT2PStGtDW6s&#10;aNxCjnzMnkYxmoFIjlHLMCfyq5EqyRcknAqqSscpRlZMd8cNRF3QNlpNvIxuOOxp4hCrnls9eKrB&#10;tjByNrEce4pmmXd15riQDAPyn0qbEXOH+Mti66ObiKLIB4I7V4TrN1cC4j865DIuAoJ+6P8AGvrj&#10;VrODXNPltJoo3Drg44rwjxZ8Kb+S6nmsJUVY8nDdCfT1rsoTjbU0necdDmL+xszo1rc22pb3PLRM&#10;Oh9aybe8vIL04xLAyHJ6496i1XS9R0i/g0i6mWOR8tnPy4/pW9PpU2gxD7VdByYt8Z2fKSR0rfRG&#10;drvl6o0PD7WuqabGouNs2Mrgbt3PQ+lbzafcLpYgt8hSDvYnLYrzvw5dR2urxIt0bZic5QDB55Br&#10;sr7VH0+4Mkt0PIcgAjOD+HajlaZEZau/QXTNNu7WdnZt0P8Atdc1s29rG4kUNtfblQT1pbO4huol&#10;RZNpcZBPvU9/pNyux4GYuPvAHg/Ss5rXVlxs1eImmo8DCR8jnPFX2ktZrgsGcMO4Hf3qZNMkeL99&#10;lAU5KnocccVVtbHy0eOSRlbON3cj1rJWNEaFnl8Rl12k/wAXUH2q9FGxGzgkAn3BrPtrNw6nzi65&#10;4OKnh/cvLJFIWkxgA9M1FrMsu24lib5mLLj8jUkq7YiykE1Dbzqtv5k2VZhjB6ZqMM20SByVPQjv&#10;WiY7E0F0EdYZEyxONwqzLIZZFWLIHH51mWsiTS/dJORhj2q7NEwl+Vizc9ORUtggaVy+18H0B9Kw&#10;dPtmaWWQAjeTj1znrW7ujB3SoM5HUd6oeWlrNK6N8uTIOeMGhXK30OA1O1x4qdNu5UYduM1i+NrW&#10;CYKyRHdjDNu611E/nXmsXQVAzNLxjgDj1qrrGgzTHYrFl/iyQAtdkNjJy97Q8fnj8uVuCPY1EzZ6&#10;nHFdJ4l05beTaPndRgsK5SdnWX5gAPbpVtE3sLL82T3qtHI6Nxj3q0fm461VkAycUkBKX39smnoe&#10;hJHSqsbmNs5wO9Sc7iy8ikFyS5YlQfTrUMblgAGCn/a7U856c496FC8n3poTNC0fByu188YPStiB&#10;4EysaKGJ+YisSBl8vaQRj0q7YKoyCWIz29atGTR0WnxxtGXK4yPzpLhGLMzHPGB6CoreQ7AFBz6d&#10;BU2Gf72efWtkYsn01jb2c80fDvhB7DvWhfXn2LTHnhOGK7EGeee9Z5/48WhXrnipYoxfaVZS3GFW&#10;Nz5ik55UGrTIa6m34VgkttHimuP9dKmfmPOPeprjJLNwEA5NIsrOkAbgso/UcVNfxhotpHycE+9a&#10;dCU9TOUR7sq0jE9zSSybflyabdusSqPukjJI9Kt6dbqy/aWJC/whuSfeo3ZRCluyAGSMFjzz/Okl&#10;ZV42sSx9OKmvrqKIHucHA9aqpLJMvEQQnoM5wPWh22CzIJFlclWmKDPAUVGdqtt++e9OnEiv98HH&#10;qOv40Fgi+ZnAxz71DLTLtmqwrv5LP0HpUyK0jHLZBqLTW82Eux5zgVfhj2Rc8dTmqSIbKTRhpCzc&#10;Ko7UpAaMvjA6DPFSy4mO3ouecd/ei5IIHZR0FMErlKRlXPr61l35aWdY41yx5/8A11Ndia4uTtbC&#10;MeR/ntSXMn2cYVcvj060mVcr3jLDH8uGkPTPetTSrUxW3mTcSNyfYelUtGsmuLr7RcEEJ83I5Le1&#10;bdyeiLgDHP1q4rS4pa6GNq8oSNj7Vxeoync3PrXS+IpsK3PHQVyF2/zsxPHf3riqycpHVSikiqx4&#10;JaoG+b0pWck03NJGhG3TgUJ2wtP3KBlv0pFbLY20yWOfO0t09qijYE896nYjZj14NRKmKAHDr2qR&#10;V+Un2pkQLE4xT1jY5BOAeOtIWgQfe3du9SM2/qMYqKOGRZAvmDb61M2FJXvntTGV2gDNvBwewqys&#10;KFVWVVJHek2lSPepLgMJFbaSp5JouD0AQBcDacZ4OelWVZiTGVATHB71IU3RAqQR6imT7YQJsHB+&#10;U1LDzLNrFnccjPrUsMHlyuy4yWUnI9KsaVb7onfAAYDBq5BbFi6txnpipK6F54t0sEy8hQV4+lXo&#10;7Us6MF4YFD9D1pIIy1tgfeLcD8Ku2+R9lYgkOdp46GuiGxzzGeCwy3A8zChXZTn0HSuv0qDNuzsO&#10;Gcc+9YtlbbZB03STHGPauu0u1MkSRZLAEZrWKMmWbS28yMsoByQBj68027j8y8jcMP3Ljp3rTVRC&#10;Wj4AA/WnaXaeduc546mpkEUky3ZWrJeQKQoacEsT34zmuo060EOmyW/3VbsRjr1qpplsJZ1kYEvH&#10;GcAd66OC1aazTb16c1nY0uWdPsS8cQA+QAY+grsNJt8R7ugPUetZ+iW+6EKVAINdFDGqIFXpTQmP&#10;AFB6UtMZhnHrV7COY8a3v2dUTdtLKfxrz681QXStDNJtbdwPUV0HxduvLgjkXoFPzZ5U15Y93HeQ&#10;+d8ySpw4GRXm15PmsawSsat6vm2sqI21uxHY1lSW989rJJ5/78Dhs9ar2+txYZfOONxGH4JrRgm+&#10;12DSRgK2cZ9TXNI0ik2cyrXs+d8wkYdxwcV0VlbyQ6ak7uGYjgd/yrlpJo7HVCrNsds8djW5btJL&#10;OjLcJsx8wGePqKyla5cEbMU8bW+OVPce9UbmbLq0b7JBxg9DU8MJMuVbcPyqnq++I+dKoVVH3u4F&#10;S9RtFjck6jevzdDxV61+VgGZsY7dq5ia/aIrN5gKn8jW5perSOgUgYxkgjtWbTGaZ24yrfnQ8ZSP&#10;fu3e3aqz6hZl9ix4f3PFSz3qRwj5RyOBRczUdRIp1kVoiwUkVzt+fIuW8yYOwPGRgmpJ9St11Fmb&#10;5T9aqapHaX0hkgu1SUD7rDjP1rSE7aM0jsYHxFnX+y/tDLtxyQvU1maPLcSaJ9jtbhmLAnAOBjsK&#10;Z4jvXaYWlwyTpk5XqDRp1xbWlxCsMRWI8Mo7fUV3UpcsTCTvK5xWuLf2+rLF5Lohbq4yuO9U7jW5&#10;7J2h8ve69BivaZ9P0/UYB50AO4DBJ5FQReFdHjUTw2qNInduSaTrRe6EqL6M4/wdfT3luJN6g/3Q&#10;cj8q7fS7qSL5plVTn5tvORS/8I/pmfPWFYmxyUXH8utWtN020ZtkZkLA/wAR6j6VhKzeh0RbRpQ3&#10;BVVlyQuRx0zW1ZXbxjG0bW6FmrJnsRE8YdW2n5c5q4bZYogV3FV/GsnBF6mtHFBMu4khucP1pqWH&#10;loVeTzR6Y4qhZXLRj7x/EVpQT+YDycitYysJxV9DlbrRYIZ5GgeSPeSxI96wL7SNYWYFWjNvu5wO&#10;SPrXo1zFDcKVbhuxHUVy2oSXtncyK8zNbYII44r0ISjNWZyVItPUwxo89qGkV8bskAVRuL25sGdm&#10;mJgkH7xW/nXV2+qQyRLHJbOflxuB6iuc8V6Lb3UbTwSTKQcsjcYrC7UxNWXulKP/AEuB3tZF8kck&#10;Mc4qqNU1a3QQwJmNX3KRwPr71giC5W4khguZI4yfmVTjPvXY6pdRw6JapOriSOLBOw811c5MVpzM&#10;e2qSXFtG5hQSfxkdPyrP1LV18oxxu0ZbqVHSqmn6jH9lSLcM5JYHg1m679oa3Y29u21v4iOFrXn0&#10;Jn3RNHqVrJDJFI8shQ8knIP1FY114lOmTbEK4J+UA4zWBpH9qW+umWeyuJ4QDuEfUitnUfCFzqkS&#10;3XziI/MpHUipnC6uxwcmtDZ8N+I11a5EckskbL1UPkf/AF676wtnVxIj9tysPftXnvhjw7ptp5cr&#10;3JjmQ4JcHn0r0HTLm1tYAGu1ZsfKVbNcNTlXwnVBWWp1fhyEzSOzShWRf4jxVfVbeFNRwysN68Y+&#10;7WFbXqz3JYSL7YbirGoXUkcKksMr0J/lUud7RsHS5OUhjmDOrnjGelaVk8cilVFcZqXiO4BjWax/&#10;d9DKvXPuB2re8PapHJHubKjGfmXtXNVVjSErmhcw+XJlW684qq7mI/LJiq+s6pGoG3OQeMVmwakk&#10;oPX8KzvoQ9XZF64gNw29JPLIOcA8GkiW6t2ycFScjJqC2myxxgA9ya1lZGgBIL4HanrYp7DvtHmY&#10;DHk981ZilMJyW+XuKynmVXzsZV9xV5Nk1sQORWfUhT0NW2v8gcDmk1p45LF2bGcdaz7CM4Zg544N&#10;PuxFdRPbBiG9R61tTTTHPWJ51f6Xbaldy+WWBXJK9K4jxbb3FvP5McjRnOArc/ka9TlsDZ3Bn3En&#10;pgdxXLeKNKW9u1mVWYg5Qkfdr16bvZnK4+6khngjTSIIbybcxbIZieM+1ehaXArbo2nAjI4BOa47&#10;QrptLsWt71VIByMdqfZeL7CG++zwrnvknvXQ5K5rKcVZHRar4VjZ/u+YjHdyK47V/A19HLJNps4i&#10;jY5KOCQfxrsrXxsqypDGqyKT0P8AjW6119shW4hG1T95DzUXZPKmeCax4L1WSYi4n3NjgF+Ca1PD&#10;YvNDthFq1mL23A4WRckD0z6V6Vr2mtdjNqpLY5UDn8KrQaFeR2RYbo+CCsnOc+1Cv0HFWvY8x8Xe&#10;HdN15Gv9DtxGhG4lR9w+hrhNMuL/AEfVhaxThHJ7969ohvLfSLmawu7VY1usASJnaG7Z9K8q+IWj&#10;3Frq0l4UkVgcYI4x61bSa0OTm5JJrbqdZYpfSyia4uw5xxs6ZrfsmKlf3h3D0NebeG9cuDGIpic/&#10;wnPB966C31GR5+JQp6A1xVISbselTcbXR2s+qLHAwaTI/umoPDuqQPeNHMpUsMZbmuMutRljuldh&#10;vHQjpmuh0mCS5VJIIGUN/eGDXJUg4LUIVG3c35Gja+KqV8vOM1aksZRgwPuX0qvpmmSJPvmXHPc1&#10;1lpFB8rR7T24Nc1y1BNGRawtGn73cGxUb3MazBXcnnpXU/ZbZsllx6+9YmsaBI8nn2rJj0JxTdVN&#10;cuxnKnK5n6kJfLDWzEg8nnpVnSZJFwHkyTU9nZyQxhJ2B4qY2NvsysrKc9O1YtoahYmkBxuz2piX&#10;hTAbA56mnwBY4ipOaqXZVZOoOePeo3KRqrqRCA4zntV2zvFbDfmKwraIPGPnOfTFTqTG4G4gCm0u&#10;hpaxvXMFteR/MoDY+9jk1kz2TWzEoqkey1Ja3Y3BTk/StOKRJBhgC3p6UozcTGUF0MiGQ5Gev1p7&#10;SR5wflJ9OlaflR5z5Y688VFPaRt8yqBz2rRVkzPVHOPfTNMdg3CtGz1WQQILhdp3YX29KpW9jcQX&#10;hl3IyN6npUt3G7RnEO7ntXSoIUots0v3MsnmbAZCfmPrTL8mNSqLyCDms2K/VUGdyyL1UjtWvBeQ&#10;XkC7VIb3FO1ndk3tuSWcolCfKVOO9WzNNA4aM714BXr+NVYFbcQ2PUVKsjQ3UalAEPXFRJq4Jmh5&#10;Uc3zIdpI7Vxmv6beyTma1dgWfDH0/CuruGKzK0bbN3XHepY2jZtrYJ70RnY0UtLHBXtjqttYL8ru&#10;xOM1mz3epQLB5m/I6qBnvXo2rmG3hVmXcpNZUx06S6zsILDbkjjpWsW2JpcpTsL0RhGkOVIySe1P&#10;uPJlnMytweopx0dLiJlt5MNnO09x7VhWcN4buSOeNkjUkLj1pOPYV2oHTWVtAw3r/wDXHtVLU2mh&#10;uPs5zJbyD7uOlVLbUWtLg27En0HpTp9ctZnKbCXQZwOta01YIzVmcd40WKK4a1iTdvA7c0vhjQZr&#10;gAuNiLyRnpWn4qvNLayW+VkMoPTuCPWpfDHiK0vokjhmTkjcO+a6+f3dDCva6fQtf2DHYztcNdyF&#10;ZQMpnOK17Cz05rfm3RyOCW5Jq9d6dHfRCSO5wqj8DWFczXVgkh8rEK8ljSd3H3WNRW5sRfZl/dyK&#10;seOFYCo7u2ubfyprWTzP3g3Mx7Vij7VqVsJLaZVOQRkZz61s3Et19gEZ54GCvHSuKSd9TSMlt0NH&#10;y/MQsTkdxVC4kjhuPLniO4fxLzxTtIurqS3PmRBWzg5Hb1qxLsmfbKV4GAwHOaVjSM9C0r5Rdq7l&#10;2/ezU1pceapjcY7fQ1UtlZQ0TsPbHpUFxcrZCR53ZYwc5xUezNIyZdtboRzvCVLOpx7U+8D3Eq7c&#10;K1Z/h++sNS3yQuRg9a2XtnY7o2UnHBqUlF6lKaexXsZTncy7Np65rURYppBlQWIwTis+NHhDJIq5&#10;OcccVNpTEblbCEEbSKiSvqhE93D5lrNbyR8FTgkVwOs2wFvHZo6kplsEdK9FnEsq/e3Nj864nVLG&#10;8/tKdmhYbcENjqK1oTsynrAwZ7Uyab5EjAoSd4PUV5F488LxWLtLb+YUY5xjgGvap4Q8YBPzlutU&#10;9Z0cXFqVKq4x8ysM5r1KNW25ilpyngPhHWP+EfuHLIrhjg544Nb9/wDEFZFCpbNIR0DHGPoaueMv&#10;B1tGHksoFifOdi9M98Vw2oaBfW43upA9PStZUYTfMcsqLi3Y9Dt5NH8QWkczTTwuVG/ByVPpzXXa&#10;Jp1jodt58czb8qxA6sPWvFNBm1SznDRpmAffJ5GPWumsrzUtSuBPpaM7jGRI/cdsVx1aMtr6GUXb&#10;4ke86DrdvqB8kBfNUfI2OvtV+71FDGbfzMlWwY2XBJ9jXm3hi/1u6Yi6tfsssYCsVTAb/PrXS69q&#10;lutpHJNK2G4c9SjdM1wwjaWp005XR2nh+8WS3MaoV55BHNTSW8UV2XMg3SdSKwPDl409qu6eKR0A&#10;2yL1I7Zq3qkOqRTpex7J8ODtxjj196tpMIy5kdKsyxIArg4HPvT5Z/tVsV+XKj5SBWM00hjV3Qgs&#10;M/SnR7iP3LY56ZrNJlruTWruC28t7A+tXTNHFJGuDvfnOMiohEq/NuzkA8jmnSxZjV1OcdabH1NB&#10;ZwgyMBu5FNYJMWZvvdGH94etZ7yqyY3YNSLKFjjcH7ox9RSSY9jwn46aDdWetf2k8SvbNjy3Tsf6&#10;VSikg1WzhhmnjcbMMrtjHFe4+PNFg8QeGZEAAlQFkOO+Ohr4+8XS3EOuT2du7qIW2sB/eFdtFe1X&#10;mi6iSSqot6xELLXFhjmVgsw2NvzxXoGuaTNqWm2+2ZkfYD8vIOa8t0Tzv7TjmuIzLt6gjmvcvCy/&#10;aLZfOjCxlflzWtWXJY5Ivmm3YueC4UFhHZygCWNQBu53e4rqIjcQ3KRsqbR371maZDb2swO4LzkY&#10;5xW3BDbzzCTfnI4Zef0rgnN31N4RUFYkuPOHI+6e1W5ktfsqxyQqZSOoFVpLeRrcxmZSynKsByAO&#10;2KbZG/YIZPLODjOe1EZPobruSWytDAVVDtU8cd6dFbCV8FQCfU0+ZXZij/uz3pBHMpRyx2Djg1og&#10;IZ9Pc25jEpQqeCTww9xVdrWSCNZFkLAdVzxjua1r1pLi2xCGJA4AHeqFhHdLvW8BDA8HPBFaWdrh&#10;cghnUFo2ydx+V8dvQ1NbXCpc7JCQuM7hzVmTyDCsfkrnGRj61Snjgwu5vLIPQ8/lUNDtoTzMJhlW&#10;yCeCRiqepD/RghGTnk46j0qaSPysLEzH0yOlUrqWbOwoW56inEfQ53T4n+2M3ClnJ/HNakmmGcEs&#10;Cwbjcf6CoxCFk3YO0Pv+oPX9a0bmd4LTzVfeznCIDxmt5SfQ50rSOF8U+G7dYn3TqHxnj+VeUavY&#10;NDK2/Iwa9o1eSCLm8mIlcFtgAyBn16/hXnXiW28x3aP5MksPetYNst2tY4d28t+TmkXnLdQaXUVe&#10;NzlVBHoKqwT4baelW0ZvRjpwe1SW8jDg4oOGGV5FR4xUjuXFwwpj5DgDpSQsAAPWpwik8sB9aQ2O&#10;jQfKQ/f8604ZtoWOQhVHTAyapQwRqNxuO392tGzRTg8kdi3ArRGUi5bSZIIc465rShljZTlvmHSo&#10;7O1eTHlmPODnGAMVentGaMeUBvHotbxRjJogZW8okZz6Cp9PkK6VdwbDlBv4HY8Go/stxEm58Y7C&#10;q1vqH2e+DsQV+630NJvl3JaudGXYBHVSxUDAHfjFaN6QqqN2cdTVGMYSFgcDIIOak1d/3AJxh3AO&#10;DVqSIsM+yrc3WWB2gAH0IqxqUnkQhY8AgYUelXLWPagY9cVnagpmkftzgex9ap7ArszrS2ebMkjH&#10;YM5LVYeF5TsRtsQx8w71cIKxqBjaFHGO9RyKwQ5PNId2Z99Pa2i42l29vWsm91FFuVilTG8DaM9S&#10;elX7uWKNSzIG56tWYzpPOS0P3RkErxntzWcikjo7Nmhlt7fbyQCT6E1p35xGY1OBnJrL0eTeDOV3&#10;Oq4HuaurJ50IkPzEjk+9UloQtxseFTOefWqFxdCQbRxuB2+pA71NNcAOEAwM4+p9Kzp1xqURwMcg&#10;H8Kdy7dSzEm1S5yelVp13F5ZRgEk49q0pUHk4X2qvdwmQovQDt61okkiLssaKN0BbGAT+gqS5wA7&#10;DpjtUsC+XbLEuBwd1V7xf3RXt1OKJOyCO5x2uHe7HNcvdkbiK6XXJAhZVwzZ5J7VzE6/Me5rgk9T&#10;ujsVsfpSZBfGfrmjad3Ximhfm7kA0kyiR/m69uKUrkfLjp2puQe2KVVO7g4ouLQbs4GfrThkpgUS&#10;j5gc55p45OCu3vTAiRTnAbipIT1X061EflJA9akjALck8d6BE5XDAjOOKSWPGH5O409l3gBQc9ci&#10;tC0tzIvQ4AoQ2insZgMYq7aQeYGWQE5GKt2tkWfG3lfWteDTdoPGNw5GKdmTdGHZR+SyQzHAJIBA&#10;4A7Van04/ND94OvTrWoNLYh1ZT8rY+vvVuCx5VyvA96XKwukZ+gWzWsH2eQs4/gz2Fa9vConOV6D&#10;inLassxIHHbNX0h/0lc9GFTZ3DmEt7dgg9quQW4zExX7km78KsWcKsGxnp2q7bw7QeBkdM1tEwkR&#10;2IY3ttCQDg7unr3rutJt/Kj3txkgVzvhuy8/VJJDzsRVFdbuUlk4GzHStU7Il9io4aSC4c8GMn+f&#10;Fbfh22Laazdy+B/jVa5tQtrswcygFh39a2vD6N9kijUDAbBrPqUloa2l24WYyYwdmCK6WwjwIsAd&#10;azreHa6oFzkVv2ERBRfQUWA1LOJVbaOB1GK0lHFVbWPaMkcirYqooGI1Uru6VSmCMbsE1auX8uJm&#10;9jXn99rWLu5hMgK7vlB7Gs6s7CKfjSWG4ZobmLdtYqfrXH3mmQxxiW3TYpBDDH60zxX4nRG81RIw&#10;Y8qB1Ip3h/V01Gz8xcsjHH0ryazkpcx0U+xxXi/TkuApSVEeL7pA+7TfC+sxpD9k2yO0Zwzf3j9K&#10;7+5sLaZWaONFlI4YAcn3rzPXNP1Kx1eT94sJYkhh3FQ6imrFP3XdG34j0q31CH7TCcTgDp1+tM0G&#10;znhVWklxP0PoazLa7vYYt0l4WbqCex+tXrHUnuXjklIY5AOwdfwFY3lszRNN7GzeJdw/vo8sO/fF&#10;EokurNjLsLEYw3pVeXVI5C6xs3ysQy4pt5cRxmPBO1wMk09RMybu1aS1a3j2qY/u555HvUFvNqNs&#10;ihpAzD5cAdq3fPsnQnzY1JHDCuZ8Q6gtmSwmWVTnaUPIPpVLXQm/LqQa7q9zHEDG+yRTls81R8Qe&#10;PIINGSOFpGvONpTqpPX8K5LxP4ijW0O6R1nZecjp/jXn9ncM11ueZiCecnNdVLCqSuzGVXWyPTLT&#10;xZdSbDcR5BJO7PIqV/E8jyGO1jV8jAJOMVg3NrHYwqRfW93DIAUkTjj0OehFO8N2d1I0ivD8mfkc&#10;LyQa0VCC1LV1obVlZ3d/cMz4VxkkE4H4VsaboreZk6gmMbsEZK+wqx4d0u9farR4UjbljyfpVy50&#10;240+5VVjdlc8En7uewqJSXQbijY0+BlgCtciQD7rA9R7irqRq0TIGZGIxkGodGsbh2GVXA+9nqDW&#10;5DpLZ3NImPasG7GiicvdR3FiF3XDyqa1NJCzqk3+rZRzRrOnyYIRwy59MVXtN9ru3ncMYHFVFKwo&#10;uzOrjmZolUmJu2D94VPExUExhXXPIzyK5OCeSSRSW2npx1rct5ZFTzYcFx2Izmk4lp3VzQkjimbB&#10;RkYdMiq7/aLSb5G4PTIyDVmGczqN67JB6VLKDs+Yg1NrFXOa1vVZ4hvWPBB6DNZVhJda9IfNxsP3&#10;sZxXVyQwsG+Q5PpzVBbwR3BEKBW6crgGtIyaM2tdRj6b9ikjRYi4A69c1elS1EcbXcIaPPpxmiO+&#10;YuBcR899vSryzW80PkyKQvWtHO41Gxiav4dstR/eWMcUEp5PG3Ncfrmm6gZf7LlhlRgcg8kD8ele&#10;lRLEuNrAjHBp+TIjrkE4IBIzTVTlZEqakeL6j4W1VLZfKXcy8g9M0/T11TT7RoZAsiuBuRl3Z/wr&#10;197hhbIjJG+wY+ZR0rmpJLSa9wY/LUnBXOcV205qSuc8lyy0OAv1uIE82K22FhwAOntVTQ/EEsLt&#10;b30DeUfu4ONvrXqsmlxTxAiNWU9jWBrXgSw1CMzwQNBMh+YRMRmqnVWwuSV7o5Ge5tL24WC0IVjy&#10;oOASK2bHSbiKCQsqgqARu6kfUVz1/oUGn3iI247G3Zz0P9a3odRitrILDc74lHClqhwi4lxktRLi&#10;Q2ZV2ZUPqOhqUXD3YH7wvjp82aoX9xpWrJ9mt7pkutuVhYct7A1R0I3+n3jxPbl4nHG4f55rnnTU&#10;VcqEryszqp9LubixcwsrOF6E849q2tChEcCCYAHGPqazoLqFLf8A0h5IBgHB9az9W1CeAqYbhRH1&#10;x14rhqRbOvmUdjX1u209kPmRsmOSdxrM0uXT7e5G6VWX/aPWn3N1DqOlAsSsuMbgeG+tcZcXcNvK&#10;1vJKXweOM/rWULmcnaR6LqDWixrJbhdpPOD0qazLNFhZFBI4BavODqNuGRVkc4HOc1YuNSm8nzIZ&#10;DvT5gpNawg5Oxm57m/f621remJySAcH/AOtW/wCHtRjvozJHGQn8J7V52mrzagxmlRC44OR1NaWh&#10;eItQt7tIGiBBOMgcYq54e2qFTa2Z3s1+tpIOvPB4q3Y3EE7F+M+tY2uXivp64CCTAPI6n0rlrPXp&#10;2heOEDzRnp6U4QurlXcZcrPQLiC2klO5lye+etV77TbWOEyMw3Ht0zXCC81JJBJGJ9pOWBBwD61q&#10;LqF9cxATEu2PTpXfGfLGxCv2KOtG3kn2beDwR2xWbJ4aSRDcR2oUjnczYxT9TuPJYmWMqc9O496j&#10;TxFMsXl7RIgP3SecetJV7MFFW1KttFDbXatNMRjv6V3Ok60gtfLimEuB94CuAfULW5kJ2E56gcH8&#10;609JNvIP3SshHQk84roburpii2lY77S76R5AZMbQeCvWuiS48y3Kxp5pxnYBya8yTVBargyNvHt1&#10;FbGj+Lo7bYW2k9qyVXldmCd1YNd0O3vpfMaEgjqM0X/hm11nSo4bgnzI/k3H+72q9f6paXLCaSRY&#10;ZTyOeGpLS6EVtu8xSzD7wPBrSNToZpJaNHEXXw+gs4wqtvUZ6KBisS/8PJZhikhYDkEV32qaozRe&#10;qngjPH4Vy1/P9oJWPpngVg6j5tDeEk0c9bxqbgfaF4Hcjg12Om6zawQpDEqEjtnmuem8m2iJmAUn&#10;jJ7GuYn1RftZSNhuU9QKmtDnBVOX3UerSXU15GWtSQ2OV9Kz9M1O6jufLaRs5xWT4Y1VlASXeueO&#10;mcCt8WqNL5gUbjyCO9cao2Zo1ZqSZ0tteStEWdt2fWtDTZPNU7sZrBsW3RheuOOtadk/luMVnVgt&#10;jVS1H37NHJtK9+DmsnUryW3Qt1FaevN51mDG21xnBHavP9RmvJF2xh3Qnt2rGNK+xhKVnY6SyvWn&#10;XPPTpU42h924Z96xNDkkhiw2Se+6ta3G5um32pThY0VtDYtJlVR3FWWVZANqhwevPIrMRSq8YxVq&#10;E7lAbIHas0Encu26iM/dBBHHqKkW6kjuOF+WorZsrjdkdqdMpDB8ZHtVWVxS0NCK6DsCfyqdpowM&#10;isuAK3tV1I/3Y+b6Vm0rkNXONh1a4kvPLUhox3HUVsWzzAqMb1PIHp7Vyo3WVgtywLENh8dq3tKu&#10;Gmgjk5Ab7p6V6TVtjJy2TLWobopFuPLVo84Perdq0Tx77fGCecdKyJrudJzC67oscn19Ki03zILo&#10;y29wWUn5opBwR9abTaFJanRM0kZDJk89u1WYLl5BiRenQn1rKmuJknG3kEZ2nv8ASmwT+dMssTNj&#10;jK+lZuGhdkbIlkE/lyY2DlD3pXuGR8lCeaiyJCOQDUt1FJ5JZcHAzjFRypitqWJ2iuI1RgPUc9K4&#10;3xhYX/8Aa9ibVX8tsZZG4FdMsalk8zkjriroZCjRsoPdaqMnBj6WZzOlXU1mWeQ7xnDHNaLtHPGZ&#10;4sjdyc+tWprG2ulJLYP8QpF0/wAmLahbFXGUbkqDjtsY80dhK5WbiVvun3rLjtoVvFlmi/eI5xz/&#10;AAnsa6CawCypLtBx68iobm2iM/mkAHtVXE02rFS40PTUuRLHbozZ3DPQ/QVHDoOmyX8zLbrbyMMn&#10;aMCtqa0M9pG1uw3x8c+lVrm3Ozz432XCjDd8io55X0Hy3toZttFf6Utw8m540YYBbPy+1aFpqEF9&#10;YGN1Vi3VTzg1FLcvJZSwsVV2TGPWsTSUW1uxBLMC7MWUdx3rrhNuGu5m1ZXidNZwQRRYjjWMZ6Ac&#10;VYV1ijDFQRnn2qtdJcNDuR8Y5PvRBvFsRMvEgwMd65ptyKiatrNaTLmNlJJrO1aEwzPuJ8rGQ3bF&#10;Y67oLt2hl2FPmIz1/Cqd54kuLm4WzkceSQQQPX3FJOwqkuW9zYNzbL5E3m72VeoPX61oXX2G/sHh&#10;ujlXXAIPQ1xJmR7kGJiwHBx2NdJpyRTWyK3zSqOQOgpylruYUqslMj0PS307d5cm6JuQa6+0uFEK&#10;7iNwHNZtjARCY9oHHApksMsEocN97jaTkfhWMnznXBW1RtyJHPGCzgHPy1m6yZ7Qq0UZkU46Vz+p&#10;eIfsMoik37gex4xV/TvEkNzCrL0xwT60leO5P1lRlyyL1rdXSsrjevPIPYe9bcLxz7ZTkOR36Gsx&#10;JFnj3bhnrxUP2p442w5yDxUtJ/CbJ3V0yLXdIdQXtIAQrbmwOce1cmNct4NQkspHjmYLyNhyprrf&#10;tt4t0s6yIyMAGTHOaS+sNP1Em4ntY4Z24MkagE+5FaQqOOjIlK+25xV7o6zwtef6wHlsdPyrk9Zs&#10;1vLoKIQ4wARjANd1d22v6bBdwW1mssLKfKbcMMfw6VzNlHNNp0txdxi3uo2xJF6Cu+hWb3EnNrXc&#10;5HWPDF3Ba7tNjDqVO+FV5z7HvXOaDONNvGhkjkjcPypyGB9K9U0+6fzPLyOORVPVtPtJL0SNbo57&#10;kjmup2krMhqMokNn4o2NG8qgrwrsDzj3FM8VajBdahAquDbygDcrY3H0q5J4d0+6t1ERWGUdGUfz&#10;FR3nge+32rrtZEcSIynjNcM6ShrczldJ2PQ/D1osem20kcKq23a20eldOsha3HykqOtc9o1zd2Nu&#10;kMm1uMLgdDW/Z3cskW4RgY68da8+Uncyp3ikSShWjWRlUL0/yKiijjwTCcHOakRQQWYE5NPlht2+&#10;87DtxVxnodSm2hkpkCq7DII5qWCUDHOB3BqvdKRafIzso65qqkk8VuHGHJJAFUjS2xSvmvLbXiXi&#10;H2SQjYR/D65rfhjR41XuRmsXUtXP2Jla3HmKM4Yd6foGtpdLtZl81fvAdRWl79DKpJQdzpU+W0ZD&#10;jO05B6EV4rffDG01S8m1e3iG15mYqw75r2OC+hV3jldeR0PpXPyalFb+ZDbsikN930GfSrptwegn&#10;X9yxwEXgews9lzdW6uwBAKjGKW20mWwvFlaTzLZj8iHgCu0u76O4PlsM9Oe1YWvw3TxxCJWZNx5H&#10;Wtrc8blQnFolPnRXRLqkZdFK8cEHsDUV/GVQSKxDZ5CH9anWzvZrOOe4jJEQxnPOPWq0EgkuTb7u&#10;euD6Vz8vU0Ukzc05ne2EiH97twx65FSDd9jMeDkNuBXsKpaHN5F9JC+SD90571ovM3mSYjKY60ov&#10;WxcH0IENwy5Ls7dver8W1wi7SGz82apQsrBmWUD2q/bhwCc4yvUYIrSxVyZ1W3OUPHeql5I7yqAv&#10;X9asx7lOGwFP5GmX0PyKwGGzxiquBXkZUiCyAYyOvGKdcRQ3FsGRdpAxhxyRT4WY5SdBgjk9arXH&#10;7kt+9LKOcnjFK2o0xkKqCW5bsuDwary26rIzsThwVIJ4oga3aQtG3O7JIOAfwrUa3t5IS+C2ezn5&#10;SKQ7nP3FqSqbmK4746iqhXdOQvKxYIPvW49nscoGHl/XNVrePyfNdUJ9iOOtaX0Ja1OJ17SS2oGW&#10;SQs/centWLrfh10sTcSkR5GVTkk/hXoq23nGW9mXcqHvxyOtV209r2Ge4w3oST2PTFdEZ2RmlqfO&#10;2vWboxHlkHPORXNSxsrehr2bx7oi233ZnmnP3sqAAPSvK9Wt3hlYSRMpHTIxWqdwkuxXtWXyvmIB&#10;7Ckwc5xUKSDcPlxVpXQj5aTRCGk4OPump4ZlxtJz61C6ZOf1psW3fywz25qbDNSBjurXsogcGaVE&#10;B5xmsSFGbG3JNXLOK4JXjOPU9KauKR2ejtYKQsMm8jqAMCttEXG5eBXN6Mx2r5rtnHOT1rXmukjj&#10;27sccYrdSaRyOOouoSYhO35j6VyLgyX2CAMHOfYVrX98SpAIHbPrWKd2S2eTWUp3ZqlZHX6NcNJZ&#10;J5nPznGe2e1WtQxKkMfUNIOax9ABWxYs38XAP0rXDq3lOeijtVxloZpam6mAm3gbRg1QhVpJNzAk&#10;delWI2PkP9OfpU1vGyqSe/StkyEipO2zAIJPYVk6lO/llUx82ea0rwBiSc59emBWNeh5Zlji6jj2&#10;pSkXFGW0c8shO4sPftUK/aFkaMqoj9RW41ulvHiT5nI5GetUJFZvl4wT2qGii9Yg2tuNhbc5zkno&#10;K0rVj9iVzxuOcVRVS1vGFYEj5T71eulMMUEajaDwfbiqimZ7FC+XkSD+HnpUAKzBW7noRU8UyzxS&#10;5yCuQR684qNYz9n+Xjk4AHQ0Ft3LiNv2RkdsfU0++xFIgUF2JAHoB3JpLFd85Zh90ZpbzkoV7sRn&#10;6VpF2RFkWYQWiZh1ziszVJWUFeprX8vy7dfmHAz+Nc9qsnzOg/GpnsVBHL6yWDHPp1rnLjcz/L0r&#10;d1ZvnIHOTXPXEhBPauNo64yGO+0HHWoQ746jPvSs2TmmDDNjvSQ2Tr+8HXFPXch65ApkGAxHSpZD&#10;tBON3tmgBwwwySM01kmEi4xjvmmRjfjtnjJ6Crbf6gR/8tB0PrTArPnzOV5NWYoyY+FzzUSfM4U8&#10;Nn1rWtIT5Ibbz1OeKAZJpNurKdynjkCt3TrLzPm5xSaXaZkTaOWHI9a6SztTEqx7Qfm/zmtowuYy&#10;kZkFt/pONo2gYNaEahjsA4x/Kr5tMA9mPQ1agskU7ielaWRk5FOC33LtP8qVoVjdQV+8atiSFJip&#10;IbsAD3ovBgq46A5qW9A5rjDAu5WAz+FOgi3EMvIDc1NZNvyx7HirOnw/uAW67iahK5XMNt0VFHbn&#10;itNYVWDe3GCGOfSqQ+eeNQMDdWrNhrd1A6rgVVkQyXwq+/U7pY02j7y8Y3e5rpdFgMgaZicyyEYP&#10;U4rnPB0YTVJmfktEEA/nXW6Z+6vQrEbYl4HqSaSehXUs6qNgUdNuAfxNbOkR/K56DHH1rJvMM5BJ&#10;yx71t2XyukfVfKDn/Cpb1H0OksUJCMRzjnit+yT96np3rMsVUKB22itzTUBG49BVCuXoV+WpOlIv&#10;SlNWgKGuyGPT3YfSvItSktPt0lxsVZT9855zXd+MtaigiuYWcFFUqQWxzXjtxqe+4ZZVJDN8pYZ/&#10;CvNxs+xpSs2Xp7fT7sHciuOQRjFMis0s4TFY4Re1QxSxkDawAPfNStuCNiQdMgE4BrzZSb6nSkSw&#10;XVxFnzo8+hBqrrtlDrdmPK+WUDgkY5qyFmkt0Zo8OOuOn4UkLhW7Kccis1uOyZ5tdXL2jy2N9CVe&#10;Mkbscf8A6qi0mEPK8cLiJjznPWvRNS0+1v5ElkhSRk45FU9d0OP7As1qqpIP7oxxWr95CV46mPYR&#10;mGUfaIyQSPmB61taxp630IG4KuAVx0zWRau01v5ci8LlST1qDTbpLe9a1kldFB3RrngVC507A7NX&#10;OI8XyajpV4VYMI88OnORVXR9StLlJWupEQDhi/U/SvRPFGiadr+nmFL5UnHQrz+YrzZ9Ak0u/mtm&#10;tzdTRKSWC5RRiuyCi15mUYyUtSvq2i6PrcUj6benzSdollISMH0Oa84u9Lv9O1j7FKIZJCTjyZA4&#10;I9c110Gj3Wp6i9nErhyMhMHBB9PevQfAnwvs7FFn1GOPz2HQnJA9K6VWVKOrCNGVR3SOX8J+Ff7S&#10;0wC5haOM/dZmzk+oFei+HPDyadZrEsgkUfxE81ur4U0qDDQyXUI9Efp+dXLewSBV23LMM/x8muGp&#10;Xcjp5Uumoy1+zxtkIGPXlelN1G+XIP2V8HjcV4q3qFrMUDRzMPbHFVprKWe0EUtwhHfBqEzKUZEt&#10;mcKsoI56BelSzXf2f+F8enUfhVS0s5rVcwzl1HVCP1q46LNbtvjIxzwae4tRfNiuh8oIOOcj9az5&#10;rOUxsNm4ZxlRmpPJmiQyR5Ze5H9abaXRyZVZto4OG4P1pxbiWo3Od1W2vre5VAzJn5hWxoN6Spjk&#10;JJHeti5ghvI/mKtjt6ZrLgsRb3ThSAMcV0RakCjys2rY7mALVobR5W1261iRSKpI6Grkd1GyFX54&#10;7mm43Y76DNSf7NEWhfcw7DsKwbmXC+ZjLN1q9LMGjkfknJUr6VnoHI8qeNtnZsVp7PoYcxFDdu6O&#10;FPzAUun3zvdBGkxzzk1g30ps5WTe2MmqZu90okJx6VlKDjoEal7Ho0U0QcI8g39ueKhvtX+yqTHt&#10;Y5wDnqa8112a4MKv50gYcrg1Tg1C9ZPLkud68dT0p3ja0kTKcr6Heya+b2XyYzsOMHJ6VVto5UnL&#10;LLuBPeuTtPMlcbJiZM9VFdGL37LYgTjDYxkjmtIVEtETG71Z2OjXKqB5zqVPDjPeujsmhaU+X82O&#10;OleYaLfsbkBfnLdB1r0HQrqORBvUxye/eiotTSLOb+JugQ3Fq95bQ5OMsAOhrwWee4trp4yxQEnn&#10;sTX1reWrTWshMSyIVORXz7458ITf2wZ0i2xscoAec96VOdna5zyi1NHG2dxdQ3UdzBMHkRg0ZYcg&#10;ivStA8TWFzFF/bGnSRz/AMUtswwT6lT/AEriJoHsIpPJhABHz5XPI+vSqmj3kl5MI2+RvU8Vo1Po&#10;dNktEeo+KvKuLBZtPcTx4HzYwR7YrzfWNQmhufJdJNhxgAniu68O+eYDAXBjZQrdyPel1XwxMrC5&#10;mVWKdNvIYfWs5a9CuRxd7kmgqv8AY8bON2QcZ9a5jXdLD35kkjXB5Ug8YrqrO/sjCbOVhE68AE4z&#10;WRqcJac7ZDs64rli1zF1Wm00c9eQfZGEkKhcDtzVrT457iPznjJXPUVZZVlHl9B05FamnQx28DBX&#10;GMZINWpJDUE5XHQ2umugZ1S3kx1A4f6+9auk6BDcxs0ciY4KgdQawrO3W6vgSSEznBNdrYRW9rCG&#10;SRY2x61rKvaOolpqQx6JLJ8k4JAOOvatGz0ezthuSGMuf4scmnWl/EGCs+/3B5q20kM0YMbsv1rk&#10;9pJgnqLG1qpCNbx89iMis3WdC8yNrnT5TDLjJHGCaW6ZpGKK3zdjTbe+u4BtnO7A70Xktbk3vucR&#10;qavduIbpdknRiB1xXL6rbf2fMWbcR2J9K7rxjskdJ7dQrnk81ylzDNf7RcRnys9e9d1J89riWqst&#10;znBf/vgFjBzj6V1mjSLJAHGB7e9VbTRdOSdVdZCOuGPH511mm6Vp8cAVRsHU4bn6V1vYIxtuc3ci&#10;TcVZiep5pIrfawYnPfHpW/rltZQwjam1h6nrWdpywz5VYjgDncetZSlEiEdbEkc58oQhQU7E9VNN&#10;js7yS4G2YRt1Gc4I/Cpzbjf+6XaP7oOcVatPNjK/K3XgntVw7sUoq5oJoclxa5Vt5Ucj/DNcte6Y&#10;9vcmJpGOfunpXcJJMLcbJQTjjArn9Tjlkm3sMfSpnNOXuoOX3rnDeI7SURje+AOnPWsGxsUM5JAJ&#10;9TXceIYluIGjKAt0U+lcvbeG9Xkl3W6l1zxzgim4uwoL39jR02Y2s6mNQT2BGa7PTLz7QAvlAKO4&#10;9a4mHQ9btZleSPzCeMKORXRaRbarG5M0JjXHQ965p+6dEbtanQgupO1hg9sU5L2RVO7lsYBHasc3&#10;k0j+WqnjrWtpVn5uGkPvyah2krszjds0bITTRlpWLDsMVVu7W3t5d6YT+8uOtbMTeTBsIAHasDWV&#10;uJ3zC28dx0/CsUk3oauy2GSJCwLqAwBxxxmmw3ALlUVjg/xVTjS5jkXdG4bPQ8cVpRWqIwkbJB9O&#10;xolCN9WJEzX8cSqpIznGCa07eZJolcFC2O1cpr+l3koElqUB7Mev5VZ0G/uYEW01EAZ4WQDv6VnO&#10;hFapkxk3e500G4PzgDtVlmc/MmSR2HeqkBSRPvfjVm1DRvgt8tc7HboKk0jt8wVfbGKmtpyJcM2Q&#10;eDRcPHtO9efpVX5Nw2ZFK10I5sLA0E0fnZjYfKcZANXdFKJEysw2AZ3E9ABXK2EF1Z3Pk3DKYznN&#10;dFpMsRsWtVfYvOB257V6VmcrT5kpIswSwXuJllDY+XcvQ1ZjgWGcY5D9fY1gG3bT490JKxBsEdq1&#10;7S/Atg0mHzwc8YolKxb3szUkIYAllBToRToI4DIZLduT99e+apW8kMr5D5QjIoinjjmZl3cevepb&#10;LvoaGoySWtusinODziprfVdsAkmPynjI5qu0qXNuNpwSMFT3qIwtHb/Kvyg/d6/jV8sXEbWzNeG7&#10;tZJQwYAEgc1ZvLfzrciNmV+qkVk2STJGd2AW5XI6VpW87G32u+SB+NQqeo1IzvPZZ/IuFEcycnmr&#10;LXE2393L8vpTLiFbqSPd94EbWBwcVQ1iRbFZA0mfcngVcoLoUk7mmkxuFKtgN6Z4NNmswytglxjp&#10;noapaBGtzbPIZmYg8YPatpP3IwcYPocisdExQd0VdKt5oj5eS28YAPY1LcoDbOMbWx82fvCpxMhX&#10;cOMH16Gm31vJcMbmPo/3sdzVxWpVrGUmkxXMZdZiGzniuUvbGNNbBkMxdD1J5/Cu2DpZEbm2hhxn&#10;1rLvJI2lMhG7j9K1cmkZtJxaY5Hm8hSku4gYKN3Prmni5JiAOFcdiKa/lNbCSNiKrShvs5kYEkHm&#10;sPkEVoZviGxu7rbNazqrd64jU7a6t74TSNMHUHnPFdxp11cSPIpGAudvHSo9Wgh1C3S4uEIbGCV4&#10;4FUrrchpSVmcho2rbm6YyfmArs7DUIwVO7DE1iyaDDaIt5bIdhOTnr9PpWjpLaLfKyGNklU4YM3G&#10;aidnsYxo8r1Z1VrqSpCfMkTOeGJxVafWY5bo2zMDxkEH+RrlviFp19a6Tb3el4EMeVdc/dB71zfh&#10;7W5GsXMm2WVSBw3IaqjSsuZHTVTpJNdTrdahjux5jsSw6H1qvpUZMphkO1ODu6VnJqEjp8zbsnJy&#10;eRU1pdp5rZfDY6E9aU5cyOCpUU3dnpOmLHBaYjk3DqMnJqrdbjKXXnsfSuRs9UuGb5CyxqcM4PFd&#10;ZpflXFt5kbFjjOc1zJOJ1YefSxLbyRvAsm0BlPIAqza3cMmSzYwcVWkiVrJltyqyBTkHgH6VhK11&#10;FHiSMck55zVctztcfdTOvFv5zboplx25rK8V6PFPZtcSwo7qPvAc/jVOGe4S18yEYOeRW/pl0+o6&#10;K0cqhpOmG6mnCTg0ENGrnjsrKlwDESFVsZpbyZtzPuyMZHbitnUdPhjvJ4poCgyc44wa5fV8tDsV&#10;nKngMDyK9qFmrnNKPvMydc1qaFhHDMUJODhu9bfhvxNrEE0cF3L5kUmAuTuBPpXn3iO3e1uIVjfd&#10;I5JBPT8a6v4bPNa6gv8AaQwJT8m5c49xWeKglA46/NzaHsVr/pMSsZSpIyN3Bq7DfSWzNGwLAene&#10;ufkkmeVPKP7sdCD+taVoGkLK7ZZVznHNeNy33OmC6GxZ6pJNMI1UGP8AlWtbsjgFiM/1rltNhW2l&#10;YNK2W+6Oxq6bwW8qsWC7sZqnBGqVtzoHiDxyR7sKRx7ViNfQWsUkCt/pCtkcdRU+oai8dnHNHtkU&#10;EbwO4rF1pLdANQQlFI69ga1pvoUt7DdTunmTDwbocZOGAOPWs7RFs7bU5J7WSRmYfvI3PKj1A71C&#10;11mRIpEjkVj94cECtqU6VBJHLa7RN5Y83awJ/EV0aWOOvLmdmT3Vx511C2wpk9fSp5LSHVHLx+W0&#10;6fKNvJ965y71JbvVFjtywKoWB6E0unXv2SUvPcsHzwu7BH5VPM0Yt2ZZaNYrpoUyJVONhzxWgkbK&#10;VaUYYdc1nTa2JJAyoXB6lRyfrT7nUJZYXt4YkffH/GT8ua0c7qxcZJMuf2zaCLZGzMXOGwtZNxa2&#10;V1d+fCjiaPkEAjB71TbTbyFElABbtsP86sDX7WzgUSMryjg//XqNeg9V6DEtdQLpczRkfMeQeQPW&#10;t/ymjQRSEs5G7ryRWbZ+JXuSsa22cnAQ9x7V0ksT/LL5e4hM47UeptRrpuxkC1wPMQMxz+XtVsxX&#10;eI5Lb5lz86npVi0mSR9uwKTTnX94QnGOlNPudXxIVyW2pLE6eo6ip4Z1ikHmr5keMBe4+lQxyTMw&#10;WXaI8jFNe4DzvFwoj+Uihsdi3sWfMsIZR6N3rG18vaWE05jaQBT07VrW+8AbTxVmaGKe0kjkkOHG&#10;CMZqYyV9Sk0zhfDOpQ3cfltGRMoyxHv7V0cJaT7pG0e1cwmj3OmXUm4BlZsCRRggGtuylWP920u9&#10;fX+lazSvoZxUluTyyEyE8Z+tRozGORZF2479jxVh5IpUBgjVmHJ4qtNGjStIvAK4Kg1CdymiGQSt&#10;YQ2+BiXrjuOpq1esgW3jiiCnbwaq2h3snP8AqgVANSSyD7SvmKxAHRe3NN7kI57xdZ2ul2L3BtVk&#10;u3yVkkbhT9K8E8VRvNcvLJvLk/exwa998TuL5ZnZQ4+6oPRfrXkfjeS6umCvMskcQ2qqIFVR6Yrr&#10;p3tqO90eZygqcg1Jb/NirdxAMkEc55quq7GGMYrToZNE21sYHf3pyQq6ZHBzUihDGPmxxUsICqcH&#10;NTYdx0UywkOzYxzxWrY65abcSLIWxweOlYFzG+d3P1qmjbXPBzQvIiUUehx6jbqu+NQ3GeGqG41e&#10;JwPlZD0BP8q5nT9Q2EI8aexK5NaNziWMNE6jP6VTuzKyuXXnLnLA47U4LnG3k1VsNxj29dvGfWtC&#10;3T50HXJqbDtc0rEmOJkZvQgVf3ltMKA5dW5x6ZrLZtk5VevpWnpEMs9wI1XOSCfelzBynSWQMpCs&#10;PTNXp1VFC1P/AGbLY2cV1JtCzA7FJ54qlcyM2GJHArZSIcXcpagP3eV6jpWbDD5RaeQAt2FXp8s2&#10;KrzfeAwe1VcCpIm5yTksetQiJUyep9KvScJjuahs7UyTbjnPYVVwZZ0+H9zudeevXpTryTcvPGOc&#10;1Zl+UCNMkHrVeRQ4IrTYz1M2BdrFsYLHkVbkjG0KQOTzinpAq/Oxz6VYt4Szhz0Uc/WklcfMRQQi&#10;NT0wRTlVpp41yMA8/Sprhgiszdv1qCzfDtITj0FN6C8yxdyfK/zcKPzrltQwI2Y5ZmPbqTWtql9E&#10;oIZhj0rmdSvWcEx/KB3rKc0XCLMTWWKRsz4Hpz3rmJZMtjFa+pMXfJYselYVy37z3rDc6U+UmOdv&#10;tTUX5ty1GshICmk3NkbSaRZbhOX6cd6syOuz7vHtVOJvk471aTJTGAfpUsYxJNy5Axg8GrCRswEv&#10;Gc8CmkouB0FWowCwjVXLnt60AOsYPOm+VSdrDnriursdLZ2Z1XuDg9MUzw9pkkays0e1Wxg/0rpI&#10;PLjXbgHA7VSZlN2HafZLHICwB24xWsqKziQ88/rWSszMx7DtVtLgbcDIAq1UMZJtFiaU/aCq/nUt&#10;xL5a/ex1NUUkzJuJA9aZeXA3FRyMYzS5xcpHpq5vFkY7iDk++a1dZPkwgjOTzjvWTo+43q9wPXvV&#10;7X2MkpRT0K8e1OHwsHuX9LjY26E4yT83tWnGoWNlHBI49qzdIYm29eeK04zkp6d6uOxMkQW2Enwx&#10;H90eua1o42PrxWTD894oTPBya6O2QsjMP7w5/GhAiXRIlgvlJB+YHittFLapHEhGcgkDvWS5Ka5b&#10;IjfLyT9K1dK/fa9NLnakERfP+12FQWXb44uo416kZB/GtzRf9IkM24kuwA9gO1cvql2POK7hvAGD&#10;6V1GgqiGLDBhs6+9HUEzrLWQ7WK8cgV0Omybbc1zFsyqwH41rC7C2m0ttO3JI9M03IRvRyqxwKZc&#10;XEcMbOzfdGSB6Vg2175cjSs3yIpZue2K57XNe8vSr24WXO1RjPuelQ6lkDOM8bX731zfRxsrb5dy&#10;qf5VxUkrwIPNZlUHBD5OPxqPXNSupLszwsNxcsO4x/Wq1xfXVxAQ0eFx27mvJqz5pHRTSSsbMU8E&#10;8QjWVHIPABq9BJ50ZPLKOOewrl7TVJ9ivLaDH3RIgzurTtLxVYqxMaseSOQK55I6EjftrgwhhyUI&#10;6A8D6Vzuo621vqoj8s4bOCTj8qvpI3mBdysvYhwRUE6xyy7pI0lUe3I/wpRjqTJNlmIXskYuImDK&#10;eWXPNbdncJcRiBlwdvPHSqGmsnlfuSp29R3FWJoysyTLwSMgelUwS5UYfiW0XSpDcw5IfsO9c9at&#10;DctJNcIm8t+Ir0K6hF9YvHJ8xx6V5vd6fAL2S1N4YeeD3FaU7ye5Mm0zZ0+C0VlkhIOSFx688VBd&#10;aPLfa27SsY+QFKHGR6GqVrDBptuqy32+ZTuJ9fc1rQalCziYTggjK0Tk1ojZNaGxpOk2Gnti3tke&#10;X+JnPJP1rTWKZSZRBGVzyqHJUe3rXGy6hctcl+QAflxWvpOtTSwkGY57Eis/ZSauxqdzRvo7iaNj&#10;FlWx0Jqlbx6qxK3IRVGAMdSKd/a1wpKyLGyZ+8OMVcW83qrKQQe5rRRa0sC7lcX0lq2w8rn8qWaU&#10;TENjbu7is/UmVrndIwQA8ntVu3mtmgEcbqx745NVNJFL3ieCDzANtzhh2qy8LIM78cdKxbj7RbSb&#10;1YlOvSnvqsqw7uZGPGP61k7jajbY3LVVII29ulVLhrK1YrdRogY9+KqWepedHtWQJKvO096vXCRX&#10;1m0coV0KncCOaEm3YE10LFu1qoGwLjPfvVbVId0e63wpBqhYzRpE1qRuZOOPSpra4Lx7WjPupPK1&#10;rGm46g2pIzri6khjzIQqd8jn6Vn3etQurCKNj6HOAK2NXt4r22w8YVvUd64q7hvFj8kIq88ZOK7a&#10;ST1Zx1Lp2R1Gi3jzBvOkidH7gcit0TWUdjmWHzEzjK84rgtMQ2kJlk370xkL0IrqvC+uw3iMhhVY&#10;ycFWxkVVS97ija1jL8UzaPLAIlQlzj7pwa4++mubcDy7NCgOMvnpXpOteG9PvM3VorpIOcIeK5K7&#10;jW3uGhuN7xDquDQlGZk4NP3jnZbieW2dJAhB5UHjisqVNyBo85zzXqdpoejazpp8uPZLt+V2XG0+&#10;lcPqmkyaRdtBKwkw33sVlNJOw5xskVdEaaCVZFbDA8D+td1penPq0ay3iqN3BBNctax7I1mWLoR0&#10;61sadqFxAdysVB7VzTvF3RafJozptF8ORWN2Wjywboc/dHpXTx+Rb7T91jxj3rj9M1aT7QoYllY8&#10;88iumuQJLWOaFtxPXceQaFWctGbJJx0N7Tr5lIDMMHqMVD4h02z1O1P7tAWXqBg/gayLO8WR1jlj&#10;KP0yOh+labRyJHhZC/cCtOVkyieba34TksHluRtuIH+V/VD2/D3rhZrKGCcukYBViBgdK99MiOhS&#10;aMNv4YEV538RNEhtY3uLZWSUAkADhq1jVcdDKT5NehzXhczJd+Zu+QuOPQV017a6jKTFDcOIjkqB&#10;2+leZ+FfE1xbX7Q6hF5a5wG9D716h4f15ZpdvlCRAMgnrVJ2epvGUakEch4j0W5RhcFS7dTk81iX&#10;F5cQ2pCKc44INexaxNpmoWRbaqSBcfexXndzpiRGaKdkbaeqe9ZOcWyeTV2KXhxpr6L5eXA5B7U6&#10;+afT5S74x3Hao9KkbT7jd5UinoMjHFHiU3F8rGAfu8d6z9ndml/d03Cy1rzMsm3P+z2qxHql9KW8&#10;tGYA845x9a5zTrOaCFXdh5jcgA9Oe9bNhcalBICsauuO9aOKZMlc17W6vNxZcg+hrpLC6fYBJMFB&#10;9fWuesrif/WT+WR04FXIbhbi4WNjtFZ8iBWWhuwNulLLMDz27GtFljkjIYisqWxZADA/HUH1FXIo&#10;GbasknI67T1qJRBLoc54hijtleXcxA4x1rgr3xP5M/lSHaAa9W8Q6bayW3kiRtxHJzXmGrfD64vL&#10;rdFcyBd3XArooJdWc81NS90t6b4tHlFVRZVI5VhlT7/WoF8TJJqETEGAbgAp5A/GtrR/hfHFblZN&#10;QwxGQQc4qO78GWOnsQ92ZHz8vHWuiVaF7XLcJrVj/E1+bhGETb1UYFZmjXcqyrG2QG9fWtm00mIE&#10;vLMSmR3rS/srTvvlcsOQR3rnk7u41G2txtjvt7hLiQB17g9xU+q6puibEJC9hjp+NX7KKGNUH/LL&#10;uG5rYbTtNa3b92vzDkjt6VftNOVImUb9Tzqw1maC4wzsFJ5Haty71WF4VYKucdBWH4k0qeG6LQKx&#10;jP3cd6r6au6UJIpZ+MYGDWTXVBCUmrF3VJFlgDRhVOeR61V0+e9hBbBCjke1dLP4cWezN1Dv3KvK&#10;1j/2VfzEwxny2HTeK6IyvH3io3UrENx4lkICSQLxxuHX8aoXHiCRm2puXPpWhqvh+Oz01nui/wBo&#10;69cKfpWBo+n3F4/yxHCnqRWcqa7i5pc3KaFjfFXD4b34610mmXjY3IVBAyQx60n9hW/koo3ebgcY&#10;4Bp8Hhu5DFlc5J6GlGUdmUvdRof2rbRwlrqbB9KofbhM7NCQYx3FXf8AhEI5Yx5zkDqQTk0+fw9F&#10;a2jC1b59uM9c1DUW9CteplpqytMLd4y+O/pV3yy5yshAPaqmlaLdyz5kjwM9T3966X7CsWFb5eMD&#10;HepnTiloy4ptXZkrCI9oJLHtn0q1HbQXCHdjJ6qRxU11C0ZBYAr2OaqljGflznuK53cG0ieNUhcK&#10;FOAeCTWgnzRbw31qjFKGxuXDe9XU3KQwxtxzWbiTruI8jeV82GHQGqU7ufuEKe1X5oQqFwCRj1qi&#10;F81uuCO2KtJHPNy2OR1m5lW8keSMBSvBHrUltN51qu1R82Oh60+3uLXU9PAnAV2XBI5xXPWLHT7+&#10;Wze4bZvygJ7e1dm4TkpLnOyRvtOjT28xCS7SASefrVLSplW2S3mUs6jHzHrTdPmjuLoxA7jnqx6Z&#10;7VWjaU6r5GNhUn8fpWbjuCd46dDp44wtukkPC47dKbFIwuslDtAyc9KZot9GYZreQDcMjmkLFZDt&#10;5B61mtdCotWLBuv36qiHY3THrUgvEt7hd2QpODgdM1SmS4N0skUO+JhyB1U1ia1q8wuxa28bqFbB&#10;ZhgcVtCDexpLRNnbm+W3kfLgrgFeafPdspWVkAVuoXr9a5a9vN1rvePdkANg4wfWrlteRzRKkc3z&#10;Y6dKrYUWmjqrePzkWaGQdmU5rA1mye+a4U4MjHhSeAf8K2vD0mxPswHml8FgB8y+/wBKZe2Mgv2D&#10;RuVPQg9PQ5qPaWNI6xYnhS0eG2aLpIi/cJ9K0bdhdRZlXGeOPak0+4juGRI1V7tD8rA7Sv19a1rC&#10;3VWNxIsSh2yASMHHWuOdbW7JgklZFeDSY3hMyhgerZPf6VNbQ+VFIGy27H/Aa17aOLKFgg35GM85&#10;9Ki1Dyop/IK7XdThc4zjmp+sXNVF2OX8TaHJe6Z/o9z5cgG5H6YPcGuemt57HR0urqRTNGdrJ1DC&#10;vQLaNbi1ODk7sAY7+lZ2o6XbXQNvcxHYw2lV4z+NdFPEpqzJ5FKxxTXMJtY59PbMbsMg9B61rHzJ&#10;bCX7OkZkdcFXOB+FNg06GCH7FGo2QnaMfXvV2O02KJFbI6Ee9bSnHczUZRZgNY3Ftav55jRiMDY2&#10;evvS2dozwrbySrKR93txVzXPlyU+bIy646Y6Go7NhJYtcQsN6MFIPGKyc2yJxd9C21httHEill28&#10;9xXCwxxw6ysI+VHkLHnpg16RY3U0ar5mxx6YrmPG2l6f/a0V1DJJBNI4cqpyD64FaU3dNDteDQ7V&#10;pnm0uS0jDNnuR1rxrxTpl/pmqi+tTLCM7iFGBke1e+W9vEbRNvp1NZ2oaPDqNs8M6BiRhW7gVpSr&#10;KGj2NItVKfLI8Z03xA0jp9pQncdrEfwmus03TxeXMLRmTlsZU8fjWjafDqO1vPO2CWPd90iu90LS&#10;bLSUXy4EXecf7p9qyr1IX904nhWpeQujaDaxWxt7geZuByT1PpUENu1nd7A2EXjHt6V0gixkHkN6&#10;dqz9Xs4hIj5YbuoB71zxk2d0Ix5LIxLy+8s5XDoMgio7S6SeXyW+XIyCe1W20+JWAVsZ5wTVPULN&#10;rYidEOR2A61XLYttvYsS+dCPkGVJ/A1q6FI23j5TnJrB+0XEcP2htrqeqEdBW7pRingWaElfUA9K&#10;TehN7sr+J9N86GS8BOQMEAZzXmOtSfZIJblVCog5Vq9oYlrSSN13IV5ryDxlpM0kswikLAKVx616&#10;GDqX91lTimrnksGsWh8SLd35LxZ4U/dr0OHVdH1C2McCxoxx2+ZcehryrxLp32eRlZSrKxBxUGma&#10;jcWW3q3ptOK7q1JyWh5s1KE3JH0Ho11IunffB8tsH6dq3rO4VGEinJx615B4U8SzXdtJH5exgBnJ&#10;4IrsLLWY7xRCkxSbHK9M14dSMoSsXGasekWix3UQaTJGeoNLqFqGj2hsgDI45Fczp8t/bFEmld42&#10;7KMit2+vlbT2WKZUmVQSG4P4etSpO5005X3RQW4kUPa3MipGRx6mqOs69bRQx29tIhjQYIzkE1gS&#10;+JFkuw00ezYdrZUgjHt61zPxA1azgto5IjtEhOBjGfeuinTbkZvq0bN3dXBBuftEPlDrtOCBXOWu&#10;t/ZPEHmRkyq6kOQcHNcfYa9FJdBZ2YwE9AeB+FdHoUdjf6jCXfYrMOM9s9K7OXlXvI451E9xuo+I&#10;ryHVDcbpNoyBjqTVzSdcuNRkAmkYFGySWwWrc1nw5o0lxFCuNi5IAb7renvVPW9JhSxYwkLKgIVl&#10;HI+vrRaDsNx5nodhoZWS0DrIQWPOeMiunjVUhjHyksOuK8p0G9uoba2jknHmRjD88N7j0rurHV5J&#10;I44GjG7GVNc84tMwje5P4lnnSwLW8jRSA9fUd6wNLtPtiszKXnP4An3rori4a4gKSxH8V71Qhj2T&#10;qkKBR1UVUHZG61sFvBPY3UTqZI5fQjIwfSu10/VJsorMg42sG4Nc6Zrx1EZyCpyqt0zWaLm4XUHZ&#10;5DuJ/wBWTnj6VNRX1FUXL7yPRrW2R5fMygDfgajvbZYgX3PtPBIrB0e/aOQB2GSMqDW4l+simNn6&#10;8FcdKzjM2o13fUpwJmYKHDDtmq96+LorKgDOfmI6HNTXUrQzbfJKkr1xwT6VDeZngAx8wH3SvSmj&#10;0I2aL1jceVEFZgcDbzyRV6OTcm7cMEVzWnSq4EikMoba4FbFq5IYIWI9+1ZSVmZK6YupweZaMV3M&#10;cdvSuZihf7jMIx65wfwrr42YAoR8pFYWsKFlxGxfsOORWtOV9DZ6ojtpmhWRIHLhWxuFU2vZhNtL&#10;EehC1DZWt7bK3l8ws5YYOSpPUVoG3jluonDOCvEmOjD3rRKxHQS3kO8OGC46+9WvtKvvcYVx0Ips&#10;tgqsTHMQh7Fc4FVZrXyIGWPc4UcE047id7aFVlSWPyyuUfluOtcF410pYLd7iZUEkrHy4lPCj1Pr&#10;XosuxUB4KhQeDyfasjUrewSzk1DVYDcAn5Uz970UV0KpqTA+etWjEch+XHJHNZg+U+ua6rxzGw1J&#10;3MCQ7iSI1PCDsK5bG0+v4YrYUkWUbMWPLIGepFSQ7QhIJzVZTJuI3Y9PapQdse3POaTIsEjOw27h&#10;WbKrK3cGtCNsEjg59qbKWPy4yD7U4ibM1JGVgu4itKyufJZS27HoTTBax7SzcN2HrSxW+9+c+1Va&#10;5DOi065jlTdGoUeuetaNo+ZA3QZxXLwRyW/3ckZrS064kEyLliS4rKSsJbHVLZyTahHInKsAMDsR&#10;Xrfg3w1a2a2t/dKCyjcydC2f6VzPgTS0muFu7lf9HhHzN/DkjpXcT6pbZzFNuYDCqOuB2rnnPXQt&#10;HPa7b3U2pSeUr7AWbaecCsdlZgFI5PNdkZTcS72TY3p3NZOtWKxsJolwG/nWlOtfQJQvsc3NGwGe&#10;tVZEy4INbYiDFoyPvDj61QngMcg3qyHPIro5jPlKEkeWGOatwobaHoAzegpI48y9OBzUjHc+elaR&#10;kSyEAqMjqf0pERV+Y/dH3qnVQCTmors/uViXIyc/jVqWhLQkaebluozgD1qzgRpt4z3pYVVV4AFM&#10;OcE/eq09COpQvn3cbuM4zVKS4aKCTaByTj6VYuBuIwOrVmagSJGHNTJlKJh6tdbWZQQX7f7NZUV0&#10;/m7XJZc8jGeKsaipM7ccnvVJYHDFlzn1rkk9TdLQdqVhuTfGcZGeetctNAVlYHr6V6EkYa0QMuDt&#10;HFcnqUKi5ZR1zjNUmV0MhU9uaaVIycVPONhPvTVFJlIdA3yg7Rip0ndSAq/KepFOiTdH2FSW9uFG&#10;W6dhSKLNtFuIkkQEdiTzW3oMfnXK5jyinlsdKy7bZgKhH412Ph+1zF827t0FCjdkzlZF0tIyCOJF&#10;RB3zQpweT9asTwiFC3T09azbi48pSzOFXPfrRUiYqRfVsYORUySfL/hWKtzCRu8zJ7VPBeR4Gd3X&#10;sKwcmitzTZ29DjNNZd7gnIxUMdzHnjPtxVhZ42OQpGT2pqogSLFirJKGHFSXm5pyw6VDHMvB549q&#10;e90oOSGJNUqqE4XZqaOW2MvTnitRCFRskYWsCwuyZgo4HrWjFK32WVpGyWzjJ/KqVVCcWOhuzJdO&#10;IVAjI5Pt3rr9K/5BaFuC7jafQCuFgLl1EfDEgV2kbeXbRQnI25LY9RVwkTKNrFuzdZ/E4wTheCR6&#10;Vo6YwWK7uS20SzbEPsO9YvhuRknmvGXcVRjj3PAqe6vTDbwwIOIULNg9WParUhWb0JLq5j+0kn5/&#10;mwo9T612nhzy4bRJJPlkYDgnt7V5fA0lqqalqHmJEWyh2/ePoPWugsdeWa3S4klIQvtjzxjisJVL&#10;FuFlY9AGoSSXX7qTb5j889BS3Or5h1Mwyjajxwr9f8muMi1pWgkaI7nCnaCOM1No+oRvozRlQZWk&#10;LlTySexzWKr3KUDoZteV9FujGW5lEGM8kDqa5y/vYbu1ktg+SR82DXOXWs3tvcm3j2OB8xAHHNQN&#10;cPlpIh5bsc9cj8qyqzb0RcI2epk32j3kWrxSxhTbbj5qB/mwe4FdJ/ZttJastu7xvglSeQTWJe3d&#10;7C0NzHiRw2HPYfX2rZtpriWJZOD/ABeormkmjojZPRGbZ2TpL5cksY5O0A8mrUli1vL9oWQow67W&#10;yp/A1DqFo0ok1CMhZVO6Re49xUsN0l3brmQhh1xxWbYrii4jIZWjZH9cDBp9qZHAO3Azzx1rMupA&#10;+dsoLoSMZx+frWjp0pFqJmKg55I+7+VFrDRpPsQoEYxt23D+VX7K8J2xXuc5wprDv1+1Wr7GBO3j&#10;HUVBpdw4iWObnbxknmjoO2p09xLNES8Y3Ko5AHWvI/iFrEOj6y8jsGXduRFPOPSvVZdRis4HuJJl&#10;jRFzvJwBgevavnj4lappd3rct4vky3D5JcHJH9KvDrmkc+IlZJGuuoQalZLcXU4WRjuKg9q0vDuo&#10;xtujkBdCcK2c4rymyvllu1iklba3G4HpXV+Fb6Kz1CS1mmBJGYi7Abv/AK9ehKhoFOauj0eOZY5h&#10;FyyEcGtawTK/JlQccY6V5+niL7HlmZG5+7nNdFoPia3vk/1kaZ6c4/OslBo1U431N67S6t0MqP54&#10;J5Sm23iCK3u0tZ4ZFB+62KlsZVvLKdrK4Es0Y3bDXnsniyF/EL6fcQfMDgFa35E47ESmoySvuek3&#10;ca30h/elYyeCRj8Kighk0+UiOUcdMDrXIpr0j6gLVS06A4IHBX8O9dNFemSM7lCY7Nxn6VxzjLqd&#10;MWmbFnqayT+TKfmPTPesrxBbXe57nS7pRIPmMLjhvYGlmFlJAGx8xHPPSnReVLb7S7dOSDUpW1HJ&#10;XVin4c1WO/QGdBBdRnDjPQ100GoKmCGy3pXnesRyaJevfBfMt+MnuKJPHVjCEMmdpxhiOKz5Xe8T&#10;H2ltGeh3LJJN5ixhJPVRjIqpE7LdSkyuhI4Xt9c1mWmqT3lut1aoske0ZXOcZ9agn1SYvuMCwCMl&#10;fcit4XegOVgv9abJtMkOp9OtcrqWrXH210lDY6gk81pXdlI0xn3B1xnA681h3Wnz3N1C2f4uS3Fe&#10;jGn7uhySTerNOLVNUSzkWLZMpB+UnkD61iaNql5/a3nGGZVi4fy+34V0f2S4thsVUUFeoOQayDFd&#10;Wk0klvIGc/e9xXNJ20La1TPQvD+pX+oQlbckKBw5ODipp9H1LzzdRyLKfvbRgnP41ieB9YjhUwzj&#10;D5zgeldba3imYsnEefTkisGnF6G1k7FCK4157hI7y0WKI8Fk7fUCo/E2lb1W4Kq4ZefX6111hPAT&#10;llznrkdqs6nYW99aNHH8jnkGsnN82ouRJaHm0VosUasqDgcj1rDNws2oPAqmNc8Z7+1d0+lvY3Jh&#10;uGIj7Gm3miafdgiF0LHB5HKn1rWM483vEzjzJHN26TQus0bD5R/EKu22uSPNs3YPoOQa0rTTbqFX&#10;juLYyrn5X/z1qAaUtoksyoA79VbtWk6FOesTG8oSv0JI9TkWcCQ4APOTya3tP16zeZYWlIkP8Peu&#10;CupCXGZAp69altJ5AEe3VfNOeSK6I0lylKq2d5qmoGKZNsZKnqRSzfZtUtQtwu4Y4BFYFtcT3dmI&#10;rt/3i4AbHIo015Td+SZiyg8Y7VnNRtdDV2w/4Qvw/JcNceWwb+JTgg06+8L2dhp813psLBtvIB7e&#10;1b5VVwFOT6VctJY2iMTLx0INczm2aKNlZHhsN5dteypOGB3bcHuK0ZoWMCtGCAPyNeiaj4V0uSc3&#10;HkKSx5GeQfWppNCtHsWt1jI4wPUmplKKZrTjywt1POLW8VoRaSIrHkgkdK57Xry4jm8qBFUfofwr&#10;pdf0iezuG8slSOuRXmfinVns77Ehb/eJ6VrFcz0Mp1Wkrl+S8uY0IZQDngjmqI1698/H8PQrnHFQ&#10;2+rx3dsBuGazNTmjhJmZySOgUda6I0+6JnPqei6Rq0MkG1mK/KDtb1rRtLm33fI2Xzxg15p4W1pZ&#10;naOWFiO2B0robrWjZTI8cMIXvkdqylSdwlONkz1PT7iVrYASI61o2ckbByzHcO2a850m+fVgj2gZ&#10;geoTsfeuns9N1DYBJcRWR9ZG5x9OtVHDPcvntrYt65qNojAuOevJrl7vxbEreXbrvHYA1S8YzSWK&#10;tHJeG5j6+YE2g15pfajIt75kO7Gc/NXVGikcXtW5bnsml63eTP8ANmM43BSc4FO1nVI4rPfcBQex&#10;zkiuF8NXl5cApHKd8g49jVLxPbamjZkuXZOh54rN0k2b1JNR0N19e3bSZgCTg7emK6nw7O9zHtd2&#10;I7Z5ryrS4Y5ZI0lVnBOCoBORXs/hmws7a0jwGGFGFb09KudHlVy6UdLyKGoLJHIA0jqm7qp6Gt/R&#10;9Vt2shAjFmUctjNWbz7FHAX2IWPO1jmnadNYXH3YY1Y9lGKxdWKV7DjDVpMqyRrIvzYY+9Zd3DHa&#10;3qzQW6jJ5IGTmtm/s1+0Bo0YDsKZcRtDhmj6965XUTdzSKsixa6pNGmIY9xwM5H86hvdThYbpLcI&#10;/AIjrUtUt54wxRT69jWJ4otIYojcp5mRxjPFL2jegS01KS3llcZhun3xjs/Ue1SRtawRutrFsA+7&#10;XGQzLeXjQr5ny98dK3dGEg3RSPvx3Ixn8KtxMU2ze0+UHdIzAmrH9oSLMFUHZ39KylgfzVMQx2bB&#10;61PLG0OW3bl756ispR00GmdMkhkiGPSgR7geecdKz9Kv4nQKGDDHY1qjaVyTioTszbl0uZ8s32eQ&#10;DpTpr9Gt+druD2puoW8bITuP1rnUdvtBjDkjoMmtlaTIVV35TcWaO4hy578+1Z1020ZjIqxb2c7x&#10;ZjxnPQmq13bTW5JkT6Y5rOcVzFSuVkuJuSy8A9asf2oVjB2ljjjFVxkrleSauWcUWz50ViexFTyx&#10;Q0i7Ff8A7jaVODyait7r9+Ttxnj60ssSLBkZAA4A7VmM3l5Ytx6ip5Vcwqv3jzDwtqkkSrBO44bb&#10;j1FdaEgu7tDLGp2jrjkGvP8AVIYdTH2jTGNvdQf6yLuQO49qtaV4hksrctdiSQx9CBk8V3SjdXic&#10;/K4v3dmdpqMx024iaMLsYnfmo7bUpJL8TOyt2VvasWDxPYa3qJtvs8sXloDnrn1+lOuYZYN7RSKU&#10;xuLE/pUONtHuXpJe6dWokSAztIDnkEd6WG+m89Ix86t95s9KzdD1NJoY7eYxt5gPl4PArPttXbT7&#10;2WO4jbKyEAdxWUabuNP3bnax3LrIFUH61E6273czzR8zYJPbjiuOvfGqLKfsNuJVRhv396v3GuzX&#10;UEUvlKh7KD6961SlErnT0OytrGJoRGfmXt61VXSYnvI7iKT+H5lxgZzUGhanIxWCaI4bo3rWtZeX&#10;I+N2xgePeoUmtzWDTiX40aKRG83ypVIK4710FrKt9EbRoSLwqWjJPBwOR7+1Y8dhNeI62xVrpVJj&#10;KtjcO4PvSQTXloIpzMFWFhn/AJ6RN2I9vWsppdC3pqjL1K6uNG1+3Yqv2eUlXOcDn3rprTUIWhRS&#10;/wAkmdhC5AcGpdaji16GSKQQqroH3RLkRv3b2rmvD9zcRSy6c8tvuiYxxneAwYdCM9jXFiI8yuiv&#10;d+JHfpuWIxycs4DRt/tVPqDNdfZ7hAjugw+FyeR6VyEmseQFW4lVzB8zjGCPc1oW/iC3GsgqxWOf&#10;B3Bflzgc1wp2OhKyNmyVJNGvPIkYzwy53Z4Vh0qS8jQabFcvIuWGTz3FZianDaaneRyRr5LNgZ+U&#10;PkdfzrQvJobfTI1kePaw+VQc9av2mokiDTEtpJXkMasCSCT0HFVorHa8kUZ3KvzAHrzVvw+kc7yR&#10;5AEgHGcYYH1q9dacbVIpGmhEsrFTArbmx610U+eWiM+aKvc5CC1BmnLx5UkjGKW8tYv7Pmjjjwc5&#10;BA710szaZDPJDNqEEexctsy5z6ACqIsWbHyuiTNkF1I+hI6jNdFOnUvqZSqQ7mBo6NJFtkZhtxnA&#10;5rm/EV7Nba8EmiLRoP3bEdRXpTadp9q5Fxe21nkc+Y4G5h2UetZ2p+H7HU4jNqMhigtzvUIwEx98&#10;dh65rshTknqYqpGzjcxLO8iltf3eMgcgdqkWVTjPB69KtaTDp8s2yKNxGo+YsNrFe3PetGY6TasI&#10;4XjdmYAGVsKPbHUmkqTbYRqxirFPTmEzFB83HY1oNbxzRle47Z6GoIPEGlmcwWmmmSSAuro3yDjv&#10;n0/WtG31bR5YVjaIWkztjZLw0n/Aun4CpdC4pYlbMha1nkUNlkIx8uOCKp65pl5NLFcWTuSo/eRK&#10;M8Y6+1S3fiiWHVrfRgoiaUmMsygeWvrn0+tdFa6rbyObHSRb3E1uNs07bRHHnoGK/eP0q6eHUd2T&#10;9Y5Xaxw7WFxcEtNE0bhdwbPBFWoba6ezEFxGXcdCF4zXSXTJNfzWdukF0scQdmjbAOTyfoKb9quG&#10;nWBrxo5JCFBB2qqjtz94Vu6UWP6yk9jh761kmXyI7SXceBhe/wDKoNMe4s18po3BX5SCK9Lu72Oz&#10;CRXEkIUuFSUygRA9yF9frUDalp0N+t1cTRXKSEQt8oO304wTSeHg9BvFRfQ5ywvIXkEDvtZx91uo&#10;rjdbkC3VzC9u7SRsflUcketenm48Ozl4W0WWZ2lKo9urb892BPRf0rMufDljfeIgbO8ffsxPiPco&#10;XHRj69OlVSoxhK9y/rEHFo+e9et9Paaeea3CswPDc5HpXlt+scd++0FU35HHQV9c+K/hhFqtqy2k&#10;1tBdP/q4SSSffJ7VwNv+z7Oxla+1qzjkAZlB+cNjsD1zXpxnHl1ZM1Gcdzy7wlFZSrI88zxfIQqo&#10;OSfetPw7MqX7KWKyR8gNXoV18K7awtopIW858YUwtukUjruUdB9a5i+8IrYXEjXM0yvgkDbg1xVa&#10;KknqZexfLpqdz4a1y1nhZGlXcBzzzWRrusq29UG8g4A7CuUjgulhX7OrjJwefmxW1pfh+Z1jmcs8&#10;b8v6p9frXm+y5XuXByUbGF4hlU2vnAHzSMjHOfauK1OG+1wxWVvAzMrdD1zXsj+F4dUu1hWXyyB9&#10;0rwuKv6d4X07RdYjuHUSO8ZT0Ukc/nXZTnGIp8zPCY9EbTp1FxAXGcSfXuK7O3tdPitYJbPa211K&#10;gn5l9q7XX/BovNMa7RlxI27ZjoM1zd14Pms7iFbfa235vLDcZFbSqRl1MalFtXRe8STWMskN5ayh&#10;JERS6+rAcjFc9q+sLeW0yiOSBwhYP2yKg8a2FxBdbueBvTH8qwYrrUdUtzHb24YINpCrye1EKfUI&#10;x5dyjp2rTPdqu8gseTnOa9V8M38zW0bXEfKcqV5BGa81023tbCUmaBzN3Vui/St7TvE00d2sZZUg&#10;A9OgqqsL7EunZ3Z7FDdNLCs2xdg9BwKq6pcrbRfaYgoJHCk9a5rSPFemtbNFHcDBIO3nafcUzUZp&#10;J9RitmljIkOECt0Fc0abbKg0kWf7ekktZp5f3MkOWXacg/Wq3h/UYrhpL+eXEpOGQ88dqwvEyKLk&#10;rb3kZAJVlRuDVnwHqFnp+pGO7jEnmHhF7juKqpTUYjlCx6DaJbKgmhclzz96tzSLuI6iitC3mY65&#10;4+tZ0kNsIBLZRCMN8xjY5xUlo0rSLLuUbeOnNcLkrGtOg73Opu9l0jRBGyx4I9ay44Ha5YNkEdT0&#10;q3YXGJFZnXjrzWh5EdxL5qNhunqKVOrZ2Oy6SOHltXt9QufLbyVdvlIHBPvWnp81xDbwxytmXfhi&#10;B1q/II47t7W7jRW3ZG7ofpUE3lw3ccgyVJ4B9a1mlLVCdi5cM6r5kjMeOnpWPeTFzvxjHTHetuSS&#10;OYHGAewNc5qsL2sYLF8MSAoPalTQ1qibTbyMsw8wr65OKikklWSaH7QCrklNg6j3rNtoZQ/zMVTv&#10;x2pNZk8mGH7Mpds/eHb2NbWEr2NvTri6VRHKu+Idc1LLdRMjxlGj5781i2N9dW0MaXCtk9S3AFaH&#10;nQ8M0bMp6kUkxJjPLUncoO0fe71leJzts1GMt95AemcVryQGGUTRE7SBkVh6+sl3esFUssaDOPWt&#10;aa1E7o8o8Saazh7qZzt55I5J9K4e7XDdMemO9d/46nmnlKqWEMXy46ZNcLcr6jOK67ksiHTI/Opo&#10;k3Akk0xT+62gVchXKjgGkRoQiDC7tuKaPlPzdD2rQeNmj+bA+lQNbgqehNXFGbZTlUOQQat2qjI6&#10;nik8kBfeprNWQOzcjsM0yLltY0fjA4rQ8P2Ky6jFuwEDZYn0FVbZCznpXa+BvC9/4ivLjS9KjWW9&#10;e2kkjUnG7aMnHvWbVyo9jQl8U6aqJpNvJ5Vsp5IPLH3p9vNJNJ5lvMRGOdwauHvPDt/pxktbyFku&#10;o2O4YwVNdJ4QsZ7zT3khk+cHDJnoRXPUhysrllF2Z31i8MtrG87y7ioO4Ng5q5pc0V8LuCUO3ljC&#10;M3c1z3hySWWPybuaMSxkrgHAIrftW+xGWaRMxkDGPX1rHRGm5Sv7XyiGUEc1Su42liEmMso5xW9K&#10;wkhDgllY81m/Nb3TI68H72R1HrXRGpdESXUwpFC/dzTEHHueta+q28aXO1SCjjcCPSs0Iyv0raMr&#10;rQhxsMfjsaY0e6UnnAOKnlUgZwetPiTEJejmFYZJj+EVC2cjOaeTwO9Mc5frnHFbKWhnZFOdP3iY&#10;7DBrJvky7cc8gYrcZCWzVK5hDMfc1MpaFo5K7g3SYHQVCsXzj5RXSTWfBbH6VSe3+bPFY7mhT4RB&#10;kfeHBrm9YgZbrd1HriuweL9zzjHbNc3q6ksQKtIEzlrhdzsD0zxTAqhferd2uH44qsevFI0RNuIQ&#10;c8d6ejqwHzH8arlsDmlhJHIUEHvSGaFkw8wKwzXpXhM5sxnHr9a8wtNgnBPX09K9O8H4aEcj3pwd&#10;mZ1V7pY12SKKNJJC2yP52Hr7V5zeapcXN0ZZEYIDhFI+6K7PxjI0l6tv91EUMQR1zWNHYqV7AegH&#10;FE5K7M4RuVbO6V0U8+/FaUEqsRjcc/7NJb26RsAenqBWrZopI21jzRuU0MtlJwdpx9K0Eh2DLHFS&#10;5EY3DG7tTJDuhcSkgEcE8USSYJmLfa9bwkxRAsQcEjvWbL4jufOTyYcIRzv61Fe26+a6x9AahgtV&#10;aTDAmkqaKOk06/u5sPwueeBWs17JIAm5gM9u1YVqrRID0YitnSrWS4K5YjvkGtY0US2bmgRSBvtU&#10;krbVyFBAxn1rbN87xucncTt4HasqaWOKP7PEeFXBx2/+vU9i/ljz3IJ6KvvV8lloZudzokmjtFjs&#10;dxNxMw8wAZA9q9A+GfhNdQuv7V1e3H2GOQJAjDIlPqa5r4ReE7jxBrv2u73GFD5kjkdvQV9HWdrD&#10;a2yW8MapEgwqjoK0jTS3NU+VX6ngH7SqjS2t18kC12/6PGowqeuK8Zs9eu5JI4YXTZD8ygHrmvoT&#10;9pvSbvVNNtVgZSArYXbk59q+VdR8O6rozCTzNqOCQV4rmlSu2VrZM7jQtcNvdSQTFomBBKsSMg/z&#10;rsEvVkiLwbuFHA/UV5/4I0a61aFbiZfNRTtJcZGK9HHhGIQpNaXUkTj+HJ2t7GuSpSktTWCbMRUn&#10;F35ylNjdVY8ipLiPfE/mAYTv6VW8T6frNnHuSyldCCfMUblH5VkaBf6olm1vf2k2HJDSImePpUxi&#10;9xve1jbsrQMpn85mLj5V6ipdNup1kZLVmVl+Uhhx+VL4bjdd8JQoqcjcuOK3BpDT4kt1Xc3JZT1q&#10;3ScgWiKD36xyDcoZgcH0qVVtZJS25YFYcDHGawNbh1S01DAtJFKsFB25D1clluQifabKa2YdVdcc&#10;+x6GsJUXEE2R39htumw5J6gqODTdNkkXz4VkGMcKw4zWpp88d3+6kZUcDikNn5E7N8rITjI61D0K&#10;S6oWxlJUkhQV6jtRYyRpqMnmRLt+8gzwxq0NNj8ppYfvsOV3ZyazIi+0LJHs+YBlznHNQrDuUvGc&#10;vmeHdSVn8tynQ/db0+hr5k1F2W5YOuGB+tfR3jqRLjw/cxFmjkVcq47Afzr5rviwu5A5BO4kn1rv&#10;wUdzhr6zSFSZFORT7e9m84Ddxng+lVpSh9PwrT0XTXu5FEKs0hOAo6GvRdkhRV2W/OuXgbzIZWX+&#10;8Of/AK9anhbQ9av7hTG8kULH+9ziu98L+H3t7aN7q1Qy4wQpBx7Hsa7zT7XTxCAtlHCVGDsXFcc8&#10;TFOyR1woR3kcZbeGtYs4WFjqDgFeD3H1quvgC6uf9Im2NM3zebnBz68V2VsbhtQKscxAnCjg4rct&#10;vLVQV4Xn5fQ1i8Q4lqEL3seM3fhLxNpmrJNZ3DfNj5i2Qa3dNsfFEsRWSWNinTepya9MSG3llG2Q&#10;MwPKmrH2fypRtGSD3qHiFLoONOKPLZr7xFYyAvbRzR45G7BBqrp/it4pjFNazR8/xA8161PptrMx&#10;JjQFuuR1rndf0C1jIm8gE564z+dNOMt0Dg1szMe8GpafJaz2+Y5VxnrxXnt9oOqJp91afYnkWNiI&#10;pAOSvb8q9ZtLdooRiDaFweRjitOyv7aONopbclWHKlOtEWoO9gnRUt2cJ8M7a4s9PV/3gBXbIrdv&#10;aumu4bK6jKrMY2PHH+FWRPbr5gtVjiz95VFYOqI6gyQZU+orlnVlz3RM4WikiNpl0+V4nl3joGH9&#10;arC+YyM0UYc9q5m+1FobwtJuJLDOO1atresVM9qHcbOXAr1qM3KOpypl1b243ssuAueh7Vl65rEd&#10;rjZy/fHTFcvrGs6r5sjxiRYyTyBxn0rFsvtuo34E8nlg92yBSdK7uzPmb2PTvDt9bXHlzx5Min7p&#10;4avUtIuFu7dSsWMdSBXmPhS102CNf3TGTHyufX616Vo9ykaDoMjBrlqyV7HZC6RrqqsnDEMD2qxB&#10;u3AmaQH1BqgLiGMCQ7grHBY8gH0q3BIvDEgq3Q1i7WK3NN4be/iMdwocqPlbuKx7nR/ss2+KTPcZ&#10;HNaMB2t97FPldJCU35YDpnms0waKdluwVZwM+pqe4jhm/dzxxyj+9iqd0rqcLj0NQSNNCwznb9ci&#10;qTfQGrog1XQbNwPLiUv/AA8dKwP7JvLdn32rq4bHHHFdPBdpIfmYqw7561pXNwrRxzN8+BgkV0qc&#10;uWxlyq9zmfJa3tQzrlQMk4qOxtiWkusbEBGD3NdANYsXUwyoN3owqVRBcxho0GB90joaa0WqK0b0&#10;MiW8KqrRqePX+tWbfUUk2mTCdqp60ssaEJAyOCeMYFY8dwjfK7AN6elZatBazOwe8VUDMQB71GL/&#10;AJDK3ynqB61kxMy2mGB2HueeTU9vbAwZzg56e1ZOCsapMs39rBqiFjt3hcHPcV4T8TfB11NrCW8S&#10;jEjfK1e92FusfzRyEsetZPiDw7PqLGSOUBuwNFKr7ORFanzpHz7YeALtA0sN4vyfeGOWI7VT1vRQ&#10;qSb9+/PKHjivU/Efh29tcGEyJIDk7Tg1x+s6feBHWWJ2bPLHrXfGvzamLi7Wsc3o0MdtEsax/N1y&#10;O9Q+JyzRYjJJB7Vo29u6BtzBWUevWq15Z3DoZ9pCE55rSKvK5nKN1qUPB2ta5pE+2zRSW7GvQINW&#10;16+SO5vJgNvO1B0Nct4chgN2C+OPevRLOTT1sxGkiE7e5Ga6WolJLl1ZzOt3Ud5AI7piCSMqDWdq&#10;+mWepWiCzUeeuOO496s+LLdEjaWEE+hHeuZ0G9ure9WZWkcKDleuKOUypyu2mje0XTbmzCGQNGQf&#10;zHtWprkUNzYkozNJkZ9ves+TU7i6A2y8+neobee6HmgtvJBwAO9N2SuU25aGjaMLCWK4tWRZMDPH&#10;HuK76w1q3uNPRriRUkAwD0ArgdJsLyOcTXtniNl/j/Q1tX90GiRYYo4hEuAPX3rCU91c0d0tTTki&#10;FxLu3B4t3Tdx1re05o7YK9uAGAwQec1zukzRNabSoR+pAHBq1a3IEpU5wemK86beqOinaOx2ljqs&#10;Nw5jljwynnirFwtrNHsYH29q5/TruNZFRsAk8E1sKVf+LH0rnlCzNX7yIij2hBRjycYNUtUaW6tm&#10;iKjkY5FajJIsZ43DHFYes3UkHA5OOK0jqYzdlqcjc2p065yzAKx5IFdGLNUsEubdjvcfeHeordxe&#10;L+9SMOfxzWhDbFLfygcKe1aykZX0sU9MnmifMw3sD0AxW5FDb3Q3KVibHKMMk/SsmK3aCZxww7HP&#10;NJNcTRyh4zgjoTST6B0NW3it7aY7ArEnqoxirqzA/wAXFVLUQ3luJM/vB97AxUu14l6Z9M1nNWZr&#10;GWhOUWVSpG6uR8TZ02UyQsc9cHpXX2+SBgrtPUE4om0y1um3TBT65FOL5HcyqR5tmcz4Z1G+uVDN&#10;HhR61r3xnkUuseW+lX4rC3tziBQR6U95VWTy9vJ6nFTVld6GjldWOchSRnwy7cVeWNf4hg+1Xb2L&#10;K+YoBPoOtVPPTZtcbfes0nYlOxOkatGQrDp0PNZhsmV2BYMuauQMu04JqK4aSMnjjHUihSYpq58+&#10;/aUTxQTMzwpn7w4z2x+NdpHZ6BYWzzlnuI5AGeFzkA+xqTXfCNrcXHmqMuWyw9RVmLQ4PKaNhuiI&#10;+UZ716fKpWcWQ4cs79DgINXhtdYuJrezKI5ITHUD0qUaqY9McyyZXd0J55rrrmwijiEboCo6EqM4&#10;pbPw9pV5+7aMMG9gSO2a3cYvclx969zlNIvb1ZoZoImaBWzuAzzVPW/EJu9clmgDI5UKyuf4vau5&#10;k0OTRkZYQzQrkkEdvpXn/iGzWe8a7t7eSOVGPmErgEURppu4/ZuKZq+DpobeeZb+IyLJyCe1d7Fc&#10;WMyILW3EjJ1AGMV5bpt9Ex27WXHUZroLHW7iBA1vHhl79iPSuevTd7mMJcrPQZ7y5jZVlg8nbjHY&#10;+1dR4f1CCeyZbq33SA4Dx/eWuVtrsa/pSTKQZYx+9iz86kdx6irWi6gtvmNo975+VRwWrklqdLle&#10;0kddYPPBOX3GWFgWCdGB7fQ+1Ymr30KyO17NKsI5wnUn0rXguFRDcxzyEyDmN1GcVkXEPmrJPP5R&#10;VW+VigZSPTNRFdzVPmTsNi1STT/LuLiaeFNoxtGSY/UHoT9a57xxd2SyQ6rp8kySM3JY7S/o2BSe&#10;IP7TuJRZ2NurLG2IVjyeD/CF71mXei6lFYXEc2g6i9xLg26gE7COoYdxVKhdigre6X9M8UDV5BDc&#10;yiCR0xvOche44rrpb62XRA0TySSwx7sHj5l9PwrhfB/gfXtSaTUbySPSLOHl5LpSrEnqFXvXqehe&#10;DdDt7S3mOparcMC3mNIqpEAR/ePH4dayqYF82go4hQdmzM1nW/7QGnzWcElxLPGMxIu4lsdsV2UW&#10;m6g2lW15qzwWcRQbhKdsi+23vXNeJfEPhnwnHFbaRBJBKGGJEO9ufvYxzwfSsPU7eeS8k1GTU77V&#10;jJyimORCFPsRuFaRy+KV2TPFSvaJ0+seMrHSLgWltp95OjfKkyAb8joxX096raDeeINT1KVo4Zep&#10;JYOWJH49PpWDpmrW/wDZy6gPDN0XtJ8fvDvVx6cnP4VBe+PLnU55bewt5rYyzDKbDFj/AGQRXT7G&#10;y0RxzcpO7R1Zmlillb7DdxuMyeci5Mh9Bj3qjpPizWm86KeCbTwMqZVDeZ16EtmoLXXG+zLFc295&#10;FPu2QQwxswTA5OT3rZt9d09Ashs1BdMSqznduz96T/61OMe6Iun0OTkvlbxTFqF/Bdaxsk2WyzQy&#10;BGOOo45Yf0ruLe4vbgxXOpCewhnBCRxxCVj6EnpipbDVrLWbSXT5Jlk8tyWJV8QgjAKH1NZel+Ir&#10;fT9RuNGhvLm+lUYt7c2wUBQOu/8ApV2THN3fMkbEktxFIbG3t7OFo4gWutjEsD6jpurJb+3pLgIt&#10;tpvyOTGqtmeVe+OMAfWoZ76cqv2hvsotV3cTFiRn+7/CRz61X1bUYr6H7auqiCCLbsitoiZZGPp6&#10;j1B4pcyQ7XZlePofEEiNLpdiltPagSS3HmYg+g5yxHfFUPCPiD7dPFDdTWck2OYZonM0ZHVkOMGu&#10;svLiae1ka30lLZIIt8ks8pYuSPuqvY1F4WvNOvLUXxj0+ylgO1UZfmJ9WPUiquuXVFVHFxV9yO41&#10;iwbSb3S7bWIlllOw3Dp5TDP8O5hz+Fay3nhvRdIEKa0ZruWEFzCF8p2A6/L0P8657xbeXEmgPKsO&#10;nTwRnaCkZCEM3IXuQOe9Ylh400WALo1vp0OsKxbEEzGJQCOcP1zSUXYEtU+h12m+KfD2paOLG2v2&#10;tNQ8wxsNhCufXI7e1Og1jUbe3fTikFyQMl5ifMI7EY42/SvOm8RKI2FjoUduIZws0RbeoPZtw5J6&#10;1rprd5qF0RZtbQF4922QlDJg9OecY7VLTWljNp6m/LdrKHguFmSV0IZYyFR27AFuhra0rVbzSrZ4&#10;U0Nba4uECy3AYTMAejEnp9RWTZ+FtLuHEu+5c3MKN9mvOgm68A9R6dqt3el6xc3csVxeyo8cQEgi&#10;VcL/AHSQeAMdqXK0OKuJZap4i0qD+19WvvscDb40ZcGTPQZ9VPFamh+IVkimj02+jj1CZxJL5mFR&#10;NvBbJ7Yrm9Qh8QQzNLaSG8XTtrSySlDGFddo3p6fSuV8f32tXmkLHFDay3BZVkZPlCD0C9abvoWq&#10;TkzvtU8dae8zxtdHV7nJ+aNfJMe3+6f85qje+LdNaOS3Wzurm7ibc7sRtG7+DivF/FGmajZabFeW&#10;Eeq7NoM8rZYIfc+ldkunWelafYskzhr6BJ5JkcuD68/w/jUzva9xSp2dj2rw5q0dros2qXlv9hLB&#10;VEax7cNjjGevHeqk+nWniiWW81C3+yOfliVhyPQ/SuPsZ7qayVopo38sB1ad+R7jPU+1aVrf6ibP&#10;z7aRSyMSY0POB1ZmP6Cop1pLciLlBe6zlvEmhaloF7JHcW6vDncrxsGyPp2NWbBjNEscfyR4ywHG&#10;K62DXbq4txaatbEwSAfMYssSTwGqlrfh+zhka4juZIC77digbenUAdqVVKpqjsp4hS1e5xcl9Npl&#10;8ZUmGQevqPSr0+qpqcafvBgNuPPfFaeoeEUkH2WzZr+5CmRpEcKu31OemPevPb6x1rTbwbbdvKyd&#10;7KpIH1NRGi97hP3tYHY2t0kcciGTdHnKjPQ1WuNQiW7ScYb5cHd2FcjJqMjQGF1dc/xA9ado94m1&#10;ppFyQdowc7vTiuiFNvcxSa3GeInN7qIkb5lOdmOQBVXS7O6jvUhsn8ouwywGf0ratba4tGMzIGVz&#10;ksw+7Us97FauklmglmJ424JJ9K31tZDnM4zx1ZSaa8pmmQTBtrJjAFUtN8M3l1bxzGQzGQbsRrgA&#10;V0ni+x1DVITcxwMm77yFckmtDwdoOs6f4XbV5pVsmtuRubnHbINdCTstAm+ZqxQ03Qo7c7rmBXMS&#10;/KuOSazrWG+lXUb3VJYIGVsQBsrx6iu38JWM1y8t3d3i3SStkZXG3isj4jeD9R1q6iktpmECjaI1&#10;GBn196FOF7McYc0dDzuW+Bd4oZDLMD8uP510fgYXa3Mc91ZF13cyEc4rDtvDmp+HfFdt9qtFkQqW&#10;Ck43A8V7j4W0u0ksCzps3cY7r+FcmKqJaGcbufKzOstatZtUS3t5HwG5U9xXXlokgeUxmPbycdMV&#10;xml6LLY6rPuRA0Uh2SY4kFbNvqyWqrBdPIPMJ3bv88V5s7XOiF4yd9jRNzaSSLLLvVsfKenH0rQ0&#10;rWrS1uDG00hjlbb0zisMWtvLM+bqOfeNyBewrC022l0/X3Z5sxZAAzkDnpSjBMqpJ8t0dx4uIWSC&#10;eW6RIiPkfpn8aqz3Ed1HHJZzq7ooDKfu/UEdaseJJUk0vmHcAv3ev4VhafefZojHBCzDGDjnFbQq&#10;xULWDezNyzmkZQ0hw4HOaTWnkktWVY0b5QyMarWFy0ds+Zf9aOCR0+lXLeP9wxlLKDwMd6XPZnRD&#10;Q41dVmjlZ2jZuxUnFVJbuWVgyu0OT0zj862PE2nmOEz2y8fxbeTivNNTur9ZHvIFeQF9gTHf0xXR&#10;BqQqiaWh6P5x+Rbhi79ckZrXtLyNYMeX5oAxgHBrk9La8khgFzbtFMVG5T61rxq6MQ2U59aGiItv&#10;U32uIZrcOpkjYkLsYZwfwrNv5GtbO63Y8xwefrVjRhHJFJHIHU5+U54P+FU9ZV5FKt16L71VPcro&#10;eX69ayfZWdzlV5Oe5+tcBdnMrAc16f4rUm1kt40OVBBPoa8yuY9twwHrXZfQhkMSEsOwq0syR9SP&#10;l/WoFRt23JXHrVq0jQTYYBx6+vvSIZZgkkmHzKFzz+FSzIMjgYx1FSW0e+TBXHFWGj3Pnb2rWNzG&#10;SKZh+UZpI4TgjkKD1q+I+Pc9KsW8A+bK844pyJItPg/0hhj5WPH1r6h/ZZ8HCGKXxTeqfMCmG0Gf&#10;4T95v6CvA/C+l/bL1VCjjkk9h3r1rwn8adB8OWr6WZGzDiIDGNxx1+grmlzJj5uxw3x715V8b6hZ&#10;zxr9qimaN2B4bHQ47cY/GvJ9N1m+hvJGtpHjySflblaX4s+KpPEXjm/1aNlYPJ8rKeuK5zTNWkt5&#10;m3Kp3Hvxj8a3cL6tGlWpdnqHhLVGm1b/AEy4kk3/ADFsAc16Ff3yw6YXDDylHJzgivCND1Gb7cAI&#10;+QOdtdlpHi0RXSQ3KLMiNho3HDD0NcVanaWiFCdrnoNnr1u1vGVO5scr3PvSvqcF3MEX5Xxn6/jX&#10;Evqln9v8+E/KrBhg4/Ct+z1q3uF+0Wjb426gDkH+lYtWdyuboa15J5kSIP4KpMuSKsWlwk+fkK8d&#10;ccUx02uR6GumnITXUYU3DHNNmIFv5YHfkmrUcf7pW5HNVmjLORzyeppp6g1oVAcetMOd/XmpmHPY&#10;UsaZJOOa2T0M7WYxl+Qdie1VzFukUYySa0I4dyszdhxioYl2z7vyqGyrFbUbVYtq4wdvJ/pWPJHu&#10;fAHfmuhvF3Ak9c1QW1Z3O1e/H0pIZjXMIVAF4B65rmdcjXBK/eGfyrstXt2hAz3HOO1chrCjbww3&#10;e/8AnrWy2Etzl7vbtB9ap59qvXceWLMeM1TJXPBzWbNkR7d6nJwR0pFHljdnJqSVl9QM96rS57Gk&#10;UXLNmeZPTPWvUvAu7yDnHqK8v05WyB6nivV/A8TfYDjr09/pQtyKi90qX0T3mpzP5e7LkA+wqeXS&#10;5MqADx1Nb76bJb3EfmK6xvzkDrWrPo0l1ZtcWsvlzxjPlt/EPb3o9m5ErRHJ6V4ckv5GTLJ6HGfx&#10;NWbvwne2hVmw8TNtDKe/0rQ8JLqUOpLIzSvG7FXUjoR2rtfFbLa6HcrDBtl4MbAc4NCw7TKVVcru&#10;jzuTSLmGVWuGDRqwB2cnH0pfGFlCmmK1oJCD97J5rrNAsry+SF22YVhv3KelQeJ9MaWOaJVJ2kt7&#10;HFOVJJaEqR5HAG3bHGCasRR4lBxirF5a+TcjBIKt+dC8vjv60o6ik7MtW6jeuRnBro7ZWgtP7rSc&#10;Lt7Csi2jDlRkAqevvW9Jvfylxn5R07GuuOxk2JZKwbDDI/rWzpNibq9jhCkqSCT6Clg0m5jshdT2&#10;00SN90svBHqK7r4XaQJ5zNhdoIB4ycVTikNKzPZfhxo8Gl6Gnkrt8wDNdTVLSGQWiRJnCqKunpU3&#10;Bu7PPPivLBvhglmRWKkqrcj64ryXxLb6feWg+2IhMfUxrkMP5ivSfjphdNMqRgzr/q225xxXhfhu&#10;5vrkebql5AuDnygOWH16VhT1bZq20kjsvDQ0ZNOMdnamFhwdpIJ/CteN1SNVXIAPQ1xurX50+2S5&#10;tbhpI1ILqevPpV7R9YkvkSZWM0bcFk5xWVdNF05JuzOximUjjPPao7eG0jnfdbxhs5GV65qgn2mN&#10;BMqCQA8letXkcsQ8yYJA5U1ynRzMtS2dlMVdoE3DoQKjt4Ybe4K4xGf0qfAFuu1hn19qru7FsFCw&#10;9RUqbT3CWpPfwSCPdE0UkHVkcZI9waZe29veWXkzbXXHQjvUctyqxrHyOehqtLcJHN5vJGOaqc+Y&#10;laHK6p4cl0sveQMXiyck9s1zt7f3OQiynk8H+ma9Sh1K0nAjlQSRSDvyCK5XxP4RSW5S60+cJAOs&#10;e3+Vc8km7g1poUNHuZuRJIOucGrOoL9oUyKoYn7wU9TU2maSmziUnaMc+tTC0FujmTeq4PJXisNL&#10;lbI8d8ea4rWNxpy2txJcBW/dhSHX8a8KuJS0xYZHPQ19E6hcyx+JHaa3gkByqlecj3rxXxnZ241S&#10;eW3jWP5yCB0Pv9a9bDSWxw1E/iOcAJbd1ru/hzHLJN+9LRwE7WYdRXO+G/sCzldRjMiZ4wcYr0Tw&#10;1BCxX7DCY4+xznitq0tLFUo63PRLOxtYbHda30OVONrHr9Kjhv7+3mdGmiwy/jUGnaZdSyia0lh/&#10;d8yRk4yP5Vfkt4Zpz5wiLA4Kof515zUVudNmT6NfxTlkuGAY9DjkVaN0lnM0ciyMjcq20nH+FU3t&#10;dPjKNBE6SA8Hdx+Irbh1CSODa0irkYOOlZNJM0SKn+v/AH9vEyyD/lohwR6VPHLL8pkkce+aA/ls&#10;JYXxv+8B0NOkRJDn5kzySK0Vg5SxDJcbgVm3L2B5q6002wbQpLcFc4yPSqdlbtHhi4ap9SZnVGYD&#10;jqadtR7ISOSFn8meID2Pb6UxbWPzMZVlP3c9qguS0eMAnoCKjS8MM+1ozxwfWs22gW+pNdaPNGru&#10;sAdT0wc/rWDPb3jho1Rk3cGuzs7tXdR5nHoe1Wri0s5VZ+NzckqO9Zy94uUUzy5/BJkdXldpUc56&#10;V0lr4dGkw7TgxuMlTXSRWQiwsTZHrmodQuoQTHdDfGnUgfdNEas07JmMoRjscydG8Psf3heKQksA&#10;F+VvqO1cp490ixhtTNCirgZyABwK9Jkt7W6jDxAAgfKcVi+IdGhu7Vo5rJ5YscbPvD1rrjVbtdmM&#10;4txaR474d8Ry2t0bfzQImPzKzZAOOo9K7621h0SOaO+juYepAOeKwYPA2myaixi83y2PKHOR+dbN&#10;zpNnocCxquVPRcg/ga2nCEtTNXjD3jodP1q0uHCpcsVYjKknA+lbtjdpGzQiQDPzLnoa8en8TLpV&#10;+vk2eUHQuOn17VqaR4mu7+czWqKoyMp2x3+lc0qbeqHCr0PbbFxIB8wxj1qzNIkLA/eOOmO1cv4Y&#10;u2mtldWGe4HetyWRZPlGciuZ2ub6k07rLjsD6VDqXmQwgKm8HuO1NYtHHuZStNmldrQvnIHUD0p3&#10;BvoUYrdvIaQH5wM4qW3uWjjbzsA4z16iqF/qDRwM6IUVMHce9Yk+otdpuZgg9BXRSdzGUtdB3iHU&#10;BHI8scZJH3dp9/1rX8K6tOVXz2Up/CFPJ/CuJ8R38aMEjlEZCjIp/hGNr5vtEM7BkbOCea63Jcj5&#10;jOmnzaHuMep29xbeSqblYYKkda5XVfD0Mly00e6Mseg6VBos9x5y5fDp1AGQfeuoLeZAGPPFebOr&#10;JPc6rJ6nLS28tvbGAyAEdD1Bq1p1jKF3NeFlI+XA6UawI5SACwbsRUOl3TIdkjAnofWrUm1caepe&#10;FjdQyiRJEdcg5B7VfVWaP5mwcVGLny0A3ClSfzCd2MHiolfqUmUdXsftVucN8y9Md6808XQTlGCR&#10;NuwQeOK9d8kY3K2c9q527H+nG3ZcZycMKmg/e1M6ivseS6N4TvriVriQBY9wILc/pVjWNFkyLRQz&#10;HH8NekXLW1urcJGTnhTjJrA1Jo1xcxMm8HK45xXrRqIyla3KjitJ8O3iyiNIFVOctjqa0rnwebQC&#10;e5l3huRjIArUj17bPi5iMbZ6qOK1vElzFdaN/owZ3252gd8U3KSehPLHkbOK1rR1u9KJidlK9Mdx&#10;Wf4Y0lbK2lVhueRscjJxUzalfW1kFuo44PqwJx9KoXOubQi2eXbHGPWtuexkpxTujS/4Qi4uLhbi&#10;aMRxHJPHQZro9J8I2lnG9wqSSkEEMx7Vkaf4ivGtkSV3QL/Cf8a7nTL5rjTVK4Bx26is6lV2Oumo&#10;2dkYN9JCQ0QwfY9qgstBmvP3mzMfQ5qLU4j/AGg0jSrndznvWtZ6iYQoUHGMDFc02uXQmD5tZE9l&#10;4alERRsBscEcipNN8L3kcxaWaHZnuOla2m3k7xli34EVdVjIPmZhkdjXDzyudMUnqVjoIBVknTjq&#10;MVYa3+zovG454wKtQ5XDHOBU5mgcBZGANZyk2KaKSyNs+7tNcB4ya8iuy0cwVAenXNejz2qyxN5c&#10;3PfFcH4o0u9mR0jdgRnkitKW5z14trQ5GDXZwfLY8A8Hpj2rq9G1HcqtLIWziuFk0m6tZgJ23c9c&#10;V0mkW9xHh8Erjk9QK65RViKe12dtOqGLeCOeTg1nlhIvOC31qikwUFJ3YDoQK1dOhjjcScOjDg4r&#10;JRC7YtjIqgdVYcZrctp43jAOPQ1kzIJH+ViO3SnRW3lfMspbGME8YqJRGmauEJO0AfypwXcMFse4&#10;qlBcKw2k5b+dD3LB9kasPXj+VTZg2XoY9rkb84PWnynLkMqke4qnG0wGc4B9e1WA3y/Ng0WsCYy4&#10;hkGHiBIqjrCq9mXKfNx2rWiJ28Hg1BcqGDL1zS59AZyNjdSoxTPGc81flmZofl59qq3tpcW0zMFy&#10;mRgU6KRFA680W6mis46leWKL5htG/oD3qnJGIYjuJK9enetJYd1uGVQHXPb+dZU7v5jRsc806Na7&#10;tcqpH7RCRHIuGjDAiqc2n4YNBmN1OVYnpU00gjYkcMOxqa0l+2R4XCyjorHivWjLQ527bk1xdTz2&#10;kaTKp4ALf0rB1qGKLZcLGWGQjAdgT1rYYSxxGMr93kVAkMl04WNAx64PSrjohczOY1nwTNdKuoaa&#10;uFYfPtXgUumaXeaDGV1GHz0Y5UAcY+tel6Fqmg6YUg1O6l01343SD9w3txyDXVHSVEhkto1vLaQZ&#10;Vxhk/OuatifssqKi17254zLo2svd2l5oMnlyOrPtBI3qOq8dfpXWaLo7a1cxJFIYp9m8o0Z5YdQD&#10;2Oe1el6VYRM4kit1RUym5RgdOtWI9Jt7WU3kYZVlP7xSP4vUVxyqxloNLm1Rzljptw0MUUlswuFy&#10;rIwwwIOM0jaTqTfarW5ghjiZcqUXAb8PWuuiTT7iz8y+1C3s2tZQ4eSYL07EdTXJ+JfijawagItH&#10;SK6fBjMgjGHx1wT0PvU06cpF+0jFFTQNIvLW7mW5vbQS7g9rE3MgA9QO3vXWah4svoLeKG2s4Zpo&#10;l3O6AOxPchfb0ryZ5jfeI5LnSZmnluhunmAk8u2/2Cx43fpW9rdm82lR3NnqlrZahF8uI5/MeU9+&#10;P4QfSu6MOU4Jy5puxv8AiTVvD+r2cOp6prF3PLaIBMjrsCt/dVOhrM8PeKPDniSBfCkl/wCZLKzb&#10;H2OBDxwxA4Yj3rnddt4LmH7Ff3DyJtwttakvh+xL8U7w94g1C1VNM0XTtHivm+UTyMu5cDGM9z64&#10;qrXIk2kr7nXP4ZsIb2K+1TWvKuoSsUJSMRtJge+cdM5rRk8YR216VlmaaV8r5cj7TcHHGWrzfVbv&#10;WrPyxN4htL5/MMjA4ZVc9cgkkVjWfiWa1vpbiRje3qsQW8s/Z4I+x3dKic5bFS11PZILw3NxLc3b&#10;WdsCc/Z0XjGOpbv+FUI7bSry/uJRb24MibklWHCdex615PdeL7f7VHcSzzvIDtUQsTHn0rttH1Ge&#10;+s4mmuoo2t0BjSKM4jB5wzHAz+dZxqyTsyOdrTudms39n2ey1nuFZ5CpeIA72Hop+YVdEWm3Ewj1&#10;G3SFWjBZrh8yI397HUn2Ncda6hqFqt5eabqszX8yeW0s2FSJD/cHX8aybvS/EcifaBrTyxLGWVCo&#10;+Zu5bHP41pe5pFO252WoX8MZZNL1adI4wUkJiAVwOnH8P1qDW7aT7JHfJqCWjpB8kiKGJz6Dvn3r&#10;m9NX5Lq4ub6WKY24aOKKMlXx1LE5z7YxUdpJrd5rostT+2xExj7IzoQjDHII6jjpRGTRVnfmLINv&#10;p/k3Wp28K2VyMoTOWlnPTBXqPpWzA+h7DbyedayyEBAwzgHoqgcmubmn1SykMM39ntaNJk3JQF8e&#10;nPzCrUfiaeXWbfStBs9M1C7k+czthFVV7mRugx2pT3JaaZ082jz3Ewmj0mZYmUiWUzKoAA6n1NUm&#10;0y1vbtYbCeNphxIn2TbE+P4gM5J9+lV9G+z6pqsmm3V/PqFz5mXWKTbawH0HqK6FNIlgs/Mt9Ws7&#10;dm3RNdKGYrH3Geopxuw5tbGBD4XlIaS3mhktZHaOaK8nby1Y9Sq4+VfYd6h0zwzo+j295f8AiCwt&#10;bq5jYRwmEBT5Z+6DnnPqa7G1bR7FLe7mvLm4SJcKWkG2XPQhetYXijWNLvNTksXtyl1IoWEwxu2V&#10;xwWJ7/Sr5kilLm0ZRttF8J2Ex1RrGKC9bLw7rkhARznaep9zUWtaxo+taxbOtnHNekBVaOFVUNjt&#10;nvjvXEX+k+ILq5kv47qWC3h+SRrqPdKwHUKh5yR3rT8P6GutaYNSuvE93YWSXAihW3jBdcfwsD9w&#10;+hocZb3HJcr95mlL4mtrrxP+6S8e8ii+zS3M3C26jgFR3I9RzW7qcli0Utsmq2yQzKrXMrq67z34&#10;PPP5VANF0+HTLvS7GO8tWSUzT30zGWRvRjjkZ9qyvEfhvUP7Ii1JPE1leqMM4mRt5HbcT29hUcl9&#10;mHKm7pnRXWix2lhLIr25F3EsPmQ/vC65yOAfu+/as3xPokYsojHb3RuUULGqqTFPjqCeg/E1ci8V&#10;zW+mJDBaadiRQCUiJDDGMIc5HNZg8VandX8Nm1lM6T4jt4YAFHvuJ/8A10m+UmFSSVyOKM26nTZz&#10;LHptztH2bfkse+fQelcRqULWWrJpFlDNbIjMrquchASQSD0B9a9R/sJ01y1ubmGU6jtZSjA+Wq9u&#10;vWrGpaFqViJF1OGzeNuN+QztnoM9elSlcuMlqeb6bBo7NbRW1200zSAf6RIV3Z/hIHp6iuvm0W7U&#10;mNdUtLdomz5EDFy+O+T3rN13R7VrGS609YLS4RguGjyyAdx6fSoNKvobq+M0F4+77skr8lvX8qxm&#10;rPQmSt73Q6ODULJEMNzv8iI+ZPLjMhx7Z/CtfS77SNcv45LO6/0GLb5sezbIc9PXn69a5C/j0rTr&#10;2JriVZZpmCOYiW+Xr93+dV7rWVm1eYafDFaRlhkwMAXCjqR0FZuTTKVL3OaJ3d9DbPdXs9rFOTID&#10;gCPazDsWA4UVkeFdP1Ga2uBc2E0tks26V9m85HPPbHtVCz1aeG4S6upLkooKsgxgD1bua6CLWUmQ&#10;W1/rllLDsZvJQMgjJ+6uep+lbKoupPvJanG+P/DtjcWFxqlmogjUAiNuG574Hr6dq8hS/NhNIi42&#10;nBUH1r6RS3GoXY06xhsXhdCsjsjEnAz8uehry/xT8Ob6O8a5aLzVcZUx87MnuB0rtpVVKOp1RtUj&#10;ZvUwND1W+1K3LvGdq/w4/ImtPQb4Wd9JLcRL5ZXG3AB3dqoQ2sltILW3uMkDuv61ppp88ziO6jwo&#10;wzspwah1UmYezt7rKOuaxLI6lpliAYYwMd6peIfEcc1v9jtZZJo9uJuPlz/WtXVdF02/ma2h1B4X&#10;I4Yx8A9hXJa1pOoaTpk8BQSx/wDPQp8w5rojJT6mnJrdHV+Bdc06301YZrjdIWOFXqv4VpeM9els&#10;9NSe2LeX94P614/osWoWUUl8pdsHJJGe/pWnq/iW41CyjtFAQM3Rxlc/0rGVJqepNN8qdzXu9WTW&#10;b2zumkJeNcMSe3avQvDWuKlsI8qZB0znBrxiwSSO6U3EKFcY4GATXommt5lmHto2BiXOwHqMdq5c&#10;VBLQiF3O521r4itDqKwXKq2/gZ7U7xfbWL2cdw42luFI7iuI0a1bU783UauEQ5IZehFdxrrRT6Si&#10;soztDoAcCuP2XVG8W23cb4ZsiXEgYsFXCkjGRVfULOSTVSpLxoDuLKM55rZ8PajazWkUSIsLoMFe&#10;9blwtqxCtg7gNxHFTdp6ihBONjBkke6smjtzvIAB3ZFN03S5RcMQ22RFJ+7kMPStBttndKtv/F/F&#10;7VJJcrE6sx69fatKaSNYxSVgntYXsftMcQTb/rF9PU1VSSWNDGSHj6qa39NuI3R1Kq0Z7muf1O28&#10;u7MkatgNwO2KqUb6kTlZXEukEls/lOQ2O1YMNndi0uY7mz3KW3CRQC1dVcG3lQyW8ixvgZjcYyfQ&#10;UQF1/wBbGox1yacVyi9tpc5WK624lRZGkB5G3O73+tW0DXitN5Dx4GSrDaa0bizt1uDcRDMZOfmH&#10;Q1o2V1aG0aOXazD7pB7e9bXRHtrPQwIrtYvvK0YIxg96S9nVjsWPPG7f6U3WYnnl3RFSnqO1Vo8N&#10;EVBYNtwCw6+9axiaKZy3iVY1tbhkQA7SN/f/APWa8hv5pI7o4yG3ZBx3Fer+M5BbWot0Y5ClnJry&#10;XUg3mk4711Je6VfQ19QhVrwzbQVlVZBjpyMmi3gV3BXqKlhj87w1Z3LN9x2gIx0I5H6Gp9LjG3f6&#10;1NPXQmbsrkg2xr83Tv8ASrUQVoAyr16H1pGgLMOPl/nVxIdsYA4Hv611JHO2QW8SjtlqtW8WJOnf&#10;rip7ODdIGboKsOgVwo5AOTQ0TzGz4bVlnLKQBgg59K5vx14fjkj/ALQsY41eNjuUdWFdRp6eVY3E&#10;yqd23H41V8qRoNs2599YOagzSm9DxLUIW8x28vYR17c1nbG4J6V7VqvhSykKzOkkseRuCL82K4Hx&#10;focNhcutqyumcqVyM/ga3jJSQ3DS5h22ovag7M5x17ipY9RDzGQSZfrk9TWbJG2OQQaoyrsbJ6jp&#10;Q6aepGp19nqDySSSSuRMucbfukfSum8J3FxFaySfMFduOTjPvXn2isr3MSzMQjHDH617n4d0zTjo&#10;UUUqLNsUYYtg/j71xV2oKw4JyZd8PpcJEy3ki7uqBTnitcQMx3EYArNsZWaXbbqny4HtirqXwWcr&#10;JnA645rnjKxppYt/IsDA5ycYPpVVFGDzk4q3IqkfKS2RVfbtBGDnP6VrFobKckf70enelC7QetW/&#10;J4A70vks5JwOOKu+hPKyxJEsWkrj7/c+uazIo2kmVeeTya19262aNm+dR8opukoqzlmjDYycVCdk&#10;ymihdQckAc+nrT9OtS1uzKOuDz6Vs38Mc6IyrtO08Ad6mt7PFgjQ8kL8655U/SpU7IbR594qXawy&#10;wAI6etcJqI3Enr1r0TxpGzYUxhTz0rz7VRtT1/pXVF6XIehz9+0YVuuegrMRVznrV683biPXpVN1&#10;EQCjnjv1pNmkSvMctwOKY3UYqV844pjr8uakpFzTs7y3pjFeu+EmaPRGmTG8AEehrySz++oB4wO1&#10;e2eErXd4ahYKPm568GknqKotDp/D/wBs1bRZEeDJI5DEA59q09RuBp+lWS3trsuI1CSkdWI/+tWF&#10;p8N/JC6qWhCDqOOPrWquojUtLW2u7d5Sh2rOFzuH+NNVUtGJxbRs6DFp81obmzxIH+b1571p6hPo&#10;9xYrDPgBxtO/jP8Ak1y2hLNprsYNyx4LYXua5/U/ECprYFypEhzhX+4fQ1DrT2RNmlqen2cel2cY&#10;itw64GcnnNV/EsVnJpcxWMeaImIIrk7XxLZXemiWJ5oblG2yDbnn29RXQS3aXmjOY2G9kOS3WsPe&#10;jqy003Y8L1lG+0vnpmoI0G5WWtPxKgW8k28cnv2rOhBOB0z7V1UzOdjStk5AHQkZFdr4K0+41LxP&#10;Zw26q7rIGKsOCB1rjdOy9yseTj1Fe7/AvQY5ZP7dRYp1B2sgf54j7j3rsjojJLW5a+LV3Yk2mlwr&#10;DA8A/fx52lSen4Vf+GNiLES7riKTzADiPn865n4324j8Ymd4yVnjDEZzgCup+El5EbMIkOw9CAOo&#10;7USuJN3PU9CH+ihju3H73PAPtWkelU9Ki8qA853Hd16e1XDUjPJPjWUG1n4HK7geR+FeJf2bb20s&#10;T7Y5ot3Ir2P46XIjnihaMYkDfNmvF9TvG0+1zK0e0nCtv5x64rCk7Jm1TodFFa2l0RGxUQnHArRs&#10;tAs7SUzWsyoG6oDjd+FU9GyIEmtykgKhgWQHIq08jTTeb9nkVxw2zofesKtVyNIRUVexuWXmQRmN&#10;m3c8E+lXDPhMMgPtWRZmcSbZWLLxtJHNT3gkS4Xy9zBhXI2zW5rwssqHt7VGw8tuhqhDIySgNI2M&#10;VoiRCn3gT2FZPRjTMPXtRTzYV8sBlYFSDzVjz0uI1+VdwHbvWX4ttn+0JcIreX/Fg4waybK7eN2R&#10;JGPGactUD3NhoEST5ZSjqeFBwKvWFzM8ZgZwfQ5rHnZrhw4ZegyoPOasWqkP8xO4DilfSxK3LOpN&#10;dQXIkRCUC5ZgO9PsNWW4f7OxR37o3f8ACprV5kAKsxI4Geat3FusjCRLdIZT95yoBP41Ds9wtY8S&#10;+NmmJpsgu7d5LZLl8gpwEbvzXhmsPMtwQ03nKTkP6/WvsXx14Yk8QeGZ9NVEkc/MhZeh9a+T/F3h&#10;bWdFvntLy1MYXkN/CRXoYKaasctRNMwYvlfcOMmvQ/BN3F/Z4AJ3juDXm+SG25GRW1omoy2afu22&#10;t9OlddWHMrBCVmd/aatJDqrKGZgeMA9M109hdRM6yKAuPXvXm2lvJMhmeVSxPIHWun0aeAoYyzF8&#10;8g/0riqwSWhvTv1O6iukk4P5jtVjzIHQJuLYHOOxrK0mAqC8YyMc7jUEupC3k8p22sehxkfnWMYX&#10;Oi9lqdFb20JPmR3DDjlHzg/4VKLiJWES7wx6c5FZ+gT3M8xQuCh6bulaTmCO7VfLCnrnHQ0Ndxpj&#10;obh0lG1yFI5APWrjTO6B85XtkVn3J3Tfu2AZj0HGR3p8l0VxGTkexqSrF5ZGkj2qQCOgI4qQxyvb&#10;jzowCOAyr1rNmlmVRLGFeMjPXJFXNMv8sAxPPY0mLdliyWFZVG5tw5571qwsik/NhT6dKoALM25e&#10;Bnp71aaORMYwytjn0qW1YqxoRGNTkdawvEsr2dwk0Ko0Mh+cM2MGtKKYxrtZQT71V8RWUOraTNbz&#10;IEcj5XXqK5+ZcxnVXu6HNLqyx3DeXESpG5SGHFXtK8QRzDYybZB+teT22qSaHqM2nXskkhRyFLc8&#10;etdNcNHcaWtxBMig5+bdyK71DZnHCelzptYvxDdJKjIS/tk5rl/EOJp4jJIM7857Y71zdnrF1Hfi&#10;OW8Zk3cBxux7itjX5Lr7Ks0uni4GR9wEg/h2NaOHLYz5nONyPxrZ6fPYJcoFO1MH1Nc34NAgnZVu&#10;Ah7A9x2FdJp/gLX9QtmuhfGC3k+ZIm+dh7GrUXwy1FosrdxhxggqvJrRJcrVxqM781jR8N6rNazk&#10;ecpjJ5DdvpXe215HNCr5APGcHvXmcXgbxJBJw0TMuCNzY3V03h8X1vcLDewvET97uoNcM6avdG0G&#10;+qO3muo1twsjLsP8XYVz1xrhtXaLyRJGTVvUOFKg7lxlcdqoaVaQTXO6U+cQfu7eKmEE9WDvJ2Re&#10;0KzttbgmDyTGPd/qs42n/Ck1fw6lnbtlSr7chiOorprSGJFRo41THTaMYFS+IbR9S0tkjdvNUEAj&#10;vVOok9BTi7aHzr4oBa48uQhZP4Wz972rT8DXzQgRYKshwR/eGeDVDx/4a8QC5aaOOR4ozzgfrWdp&#10;MN9CkM2XJQ4dSOcV3pc8DnoNx3R7RaTfMkwyGP8AKuqjnWSxbYwJxxj1rx2w8SMiiNhKxH8Df411&#10;Ola8Jl5LLnoBxmuCph5M6lNPY2G1BRc5lG0fTvVeeYLcGSMg4HIB71SuJfMZpBITuOcZrFuxJBdr&#10;LDJli2WVhnIreFCyEp2O3tLh7iBZEX2rRt5FC4K8fSsPTFkaEKGI4yCP5VpQ+YuPlLDvxXPUTNWa&#10;kMiAfM2BVa/tRJmZGDHHDDtU0cSyoQV7c8dKIYTb/dJdc8g+lY8mt0NHD+LtOaSN5llBKjhc4rgr&#10;G9uQ7Rkk7chl65r1XxMbcLI75Qnpxx+VcZF5Ym+0W0UWOQW2Z3fWu2hNWuzkUbT3M9ZLe5ZVaGQn&#10;IxjvXQalb6hd2Qg0xBartALOmcCnWcmmptmkWONgc5UdK2rK/s5SBBMpXtVVcS1oi7JqzZwOqeET&#10;9mEs0sk5/iO3HP0rH0nRJmu5V8pxCo3KdvWva4vLaMqyoVb1GQafaaVCzO1sg+YYZD0H+FRRrOT9&#10;4SpqMro8H1WGaF22oQQMirXhHXNSgkMMkMnljrzkYrvta8IarcaqVh092Q88Dt610Ok+AltTGL77&#10;PAJFGzd94H0xXS0FP+Zux51ciO5dhtYseSehNaOhRRwqGkzgAgZ55r1eH4a2kKm41G68mPqAqfqa&#10;qzReFbK1exiltZbjd97PJ9+KycFs2DrU4ddThLbVZi/lrF8gPU1pxagioGZu2ciu00y38OfZvtKa&#10;XFfzxDLCMHIHqR6VI7aJdXUMkOlLJaBt0sQiIVaPq8Gx/WIqxyMV8JVyj8f7NKx3EPuPPTJrp7yL&#10;w1PqzRabpq2yuu5lXkJ+GeKg1Hw/ZM+2wvIy2NzK2TxWUsN/KWq8JGTbz5fHX3qS8UNA3ybuMge9&#10;aA8J6sG32qR3MQAbejADHp9acNIunXa0To3TDDBzWToyRo5xscNrVraXEZEkYQ+w5qOzjijgWJTy&#10;PzPvWtrOg6gwluI4pPKQlSzDGDXIy389o7ruAdcjmtYp2sc9zYuNPWePcp2v396LOWa0jMMjK4B6&#10;DtWZYaq8xJKsFHrwKuCZZerd6eoamqlxvUNt59M1KgaQYxj1rMhZkBz0qVNS3Eo0Z4/iWk1oK/Rl&#10;2OJg/HWpVjl87dvz6YGfwqrHeJuA2t7EjipBqMSyBWbGazdw0RqLLtOJEwOxFSgKybhyKoteQrGW&#10;Zjimw3QxlHyvaobJ5i/C3zcnih9vrmqnnbjxj3xUMtx5TDGSagTv1JdQtHkhLJ8xA6Vy9xE3nbGU&#10;of512UNyCmeoNNvLaGdd7IpbPWqi7PUps5G41CBrdPJmVgem09aow7ZZlPU5yawrO8/sx3s42umh&#10;LAEGEE49SetakMwWRHjYMD8wwc5FVLAujK6ZpOs2rMt6jbp533d6t1wP1qnZRJ/aCKGIXIG4elaN&#10;7drHDJemKY20YxJIIyVQ46HFcto+sTapq5e2giFhG+W/56EfTsK9SlFuBFSXu8x22p6av2JpLZml&#10;UKfm9+1ePa3q2vW18HnuZYbYMcCBgu4e59K9ntrTSLi4lukGoQ2zJl42bYrnHYZJI9657UPBlhPd&#10;NdWfmFZMDyVTKL/tc981rBpLUuNqkLGVH4mj1Lw5HbeKdKklTy9sN/buHXHbccfzrtfh8JrDTI7S&#10;O4nu4VxtKZZdnsemfauQ1PwtqlvE8Nm0sEjHJ2fdk47jpiqOl6h4l0mGCwg0+WYEnFxFkjJ/hPYf&#10;0rz6kVNNIVXDzil1PYLnxMNDme3mVoRIMxzFSAR7/wCNaVhrTXmiNeWrW19GT82WOQQeelcDHcx2&#10;emGbxP8AZpLrkpbpOHA9ASOPwrJbXvFmt3SaV4a0aKJpQQiwMcbcZ+bJxWdLCNvmZDrWtym7eRSe&#10;KNQmEXkyW9qG/ciLeXz1IPUY96bpfw90+GVorVZrp5oRI0kg2+Se/lr1P0rN8P8AhPWNHE+raw7G&#10;83DctvONgwehx0+ntXWa54oNnp39o27j+0Srx5hl8yDdxyCeD/Su6zi1FbHK5zlNk1joOmaP4Rks&#10;V1OGwjMjNcxBt0jtj7xGflyOMVm6raw6bpUVzp/hqK8hMYYyvchG2+69fxrkpNQ8PS2s+pXss3ny&#10;DgFfLd2/i65/wqFvEGja1pMgjvZtPubRQrxFh+9T+EBgPz4pSZMWl6E/iHUJ7/w4n9jaFJa3jvtk&#10;EJwxPbA7Aetea61rl7bXsMeqafEJLYbWVl3OW9eOpr0/T9J0rxFPDLLf6pYywwnbHsYk/V8j86xP&#10;FPgXTLm1I0uS6udW++4lOQR7Eda0pTjszWHLNWZwlnqt1cXTwafat5UxDyLKqpux15znFY3jCaWK&#10;5fzZm25O6OF/lVewX1/GurX4aaxLcW91rCpYW8bZnaUEPGv970P0o8bfDuWGJL6zvZru3kYLFI8R&#10;Vdp7kdce3Wr5Y82jHGCu0SrbXf2Kxs7NoVAgDRyJ998jqc9OOK6zwvrlzb20eiavpenWiRfLtW63&#10;MxPO4lj19qreHfhlpkUFnfJr9wYrdW89kjfdO2PuAngVJa+EbG6t7u+kEIsTlIhLGVmyP7rHoPrX&#10;PUpxs9TNQUrHW2Wr2UMd3Hppjt1JCyyRDzt47A7uPyqn4Mvr5J717nWEt5lP7tZMByD/AAhenPpX&#10;EeDZNMiFzaeVdbmlOzbmXdj0HSu0s9N8P6DqxvdUkl1B9iyxR3ACsmeilV7jtg1gqb2FJ7xe5dud&#10;b1eaXbbqrpuWJykQMrqeoRcY61LqWvapa6dJNeiUuhMUfnOWcAdPocVtRatYJMv9kWcltHdhQyyQ&#10;7dpz2B5565qv4gvp18uygjtmkZ2maN1BCt3PvVR5S4zi3axztus2tWbXH9nwWi71dhcFtp553YPK&#10;n2rdGlaPc200Vz5eoSyAeVZ6XmMDHTaB82M8YNZcFxqUZgSRraWC5cj5B5aoB1I9B+tUGvLrSL64&#10;ubFlkvZHGya3kaRLfHToOPxrVJ30E1JnoEV9ptvpixalol5YTQjdLbqoDzRjoxYf0qK78UWqH7Lb&#10;WN3p9pMMhpgS8mRwPavK7q88S2t/NrEevLcXNymybzQRsz1znlQPXGK17jUtVvbaCO81y3u5z+8d&#10;wysNijkA/wCFRJSvoRZpnbJJp+mB/wC0LhUdlBgiRt5A68msgeLo9E1R9SQi6+dTDEc7gT0x6DtX&#10;OaVcROVht7C7nBBLXNwmzbk8BSfvD6VN4j0/WLzwnJeReQkULF5XkAVljHGF7msldy5WaU4c75Wd&#10;PrnjvS2/4ml94ZjnE2XKNMd8p7Bm74NWZ9UtI7lZI7Wzt5JmjEqJFmGFiMjOOCa8D0O7jvrUW+rS&#10;X0dlE5Mc8Ue8AE9s8V6Vpt1G9rHf+HdFvJNMEgjd5ZSwLhepHY8ZrVwlHRsiUWnync+JPE+oWWoi&#10;xstPlWGUiM3DR5kuj7A8nBrIe2b/AIRyK51C3iZnZv3SMQd2f4os4BHXOcVm6nd2+qtbzajCZbqB&#10;HSO2bO8Ef7WevsBXF6Z4gvIdeNnqsEsNgxwbOUY3E9/m7dKSWmm5o07Jrod9pusvNdjT7bS2kW5j&#10;JE7YVtgHIXHy547Vr2v2G1gKyX1yhBV0F1AEYHHBQA9B0JrlrW/ih8WWUdrZxXdlJCTtkGI0x1VC&#10;vRu+a2E/suXUpZbXQkgMQG+J52m3k9Pm7VD03M3a9jctfFgtICzSXdzcy5V53fdHGD0Iz6j0qu2r&#10;21lb+WJWu7qdgF805c57r2AArlPEOtQm0t7WCzWBDkPCeY4mz909wPar9nJJcRQ3twixoq/IFhwF&#10;HTgdazcuhpZRsbOpX1xHpyw6bpTXUtwCWkzhU9SfX6Vzd/ZwzWpeKzj89OWkiYqFJ6ZHpXQal4vW&#10;KOGxEEsMIcMs+SSTjnGOlZNvrkV1A01gs7iOUJL8gLOx9B70M2XwpWNDwnutbaWa4WWS545jtVYk&#10;9gc9AKbqVjI1/Fd6WdOWWcsb0TLgk9gMdD+lOm1LybN7uGyuLVGIVmmfMuc+nbFQ2tzYXs5VNRiR&#10;1KsUjO4yEdiBWTumSm43KXiyeTT7OG4g2fbLgFQUCkgY5OPauf8ACPiHZdiPVEuP7SaT90sUYkDp&#10;jqVPHHXmt3WtIh1LXDdXSySXMQPlxIBHnAOcgcCm2empprfatKsbhdWWM58lyJCCPunswNaOzjY2&#10;cVy2ubem6nLCPtNubnHJeR3XdGfUAdKtvq9hrDJEk12xQ+WzBtoYHq27vXIa54hS0svtl48dvezB&#10;I7j92u0v/dJ7e+KwNE8R32veJ5NP0K1SxhGWDLJhSQO2ehpRU4q5Dpv4ond3fhXTYZGkS9la6Qk5&#10;Rd0YGOMkdM1yVwZPPc/aC2Txiu60KWTTYPsN3HLO4J86bcSWP+6Ov1NUvGXhzUphFqNnpcENrG22&#10;Tym+Y59UA+XHcmtKTVTQabektzlEjknlDKyoemTXXLDBqPhcJJBGLq3BEueVZc8MDXNSQeQ8Ukcy&#10;MoPOOcfUd66Wz1iy/sxpLi3mW8IKeWNojx6nHr6VUFKErmkY636nIaj4eSOORrPCEDJTGQa8q8Qz&#10;TCZrVrcQzq52kjGQO4x2r3qwuI5T53AOfunpisDxBb6Hq2t/Z1s0F00e3Kjq30/hrtdeL0YK0kzx&#10;uPUrmO/iidAzEcfT1ruPCevNa6lGssfDtjkZFLa+D7y5vSscMaXEOcM44x6GrMOlTW07LeWvlmPk&#10;kc5+lZzpxqo55QlHVHW390uj6X56RgpMxwB2rmT4lvJrOCVY5DEXkhf8OhrQ1G5GoaZZ28SSCJW2&#10;sSMfj9K6zQ9A0/8AstxGsRYYfGOT61i6ahC0iovna1OV0DWlurxYFyoX70mMEH0Nd7Z3PlLEcNOr&#10;HDOTnFcpqtpo9qyTaeqRGUHzACeCOtbHhSWKZmgdgwK5UCspU48vMgs4Stcx/iDr0kOt21pb3DwJ&#10;jfvHB61b/tvbbRfbpEZQvEydCK5f4r2q3GorNZsWaMbXHUZrGOk61caIY428tEUM/m5AIPZfWqpU&#10;FVimi5XVRnqkXiKC1g2W7rMzDcqg9veoV8QXTK7SrGMYOE5NeR6bdPosO68uPMGdoZSevpXVeE/E&#10;Vhc28q3iGU5x1xgVo6HKjlqPudvd3huk2253DbuLU3QNQkfTZY7qXLrwrMa4jUvFOl20v2GHzkI+&#10;6d2Rj0zWVHqmoW5NzG7CJmyVPQ1Soc0RW0PWBfW1/p32cB0lBKuD0P0Ip2nfZ7Ui3dS2Rywrz/Rt&#10;W8yIzQSGN93zAHPP0rch1wXjpDFcRQXPUl+FI/xrKVGUSUmzuIrG2kyycqQeM1lapbpFGx+VI0GW&#10;z2FUNO8QhI545ZA00QDfL0bnFXdTv0m08ySKdijIUt94+9TFu9jam5XszzLxezT3DLgkHJA7e1ee&#10;62NrFODivQtVje6U3CkorkjPpg9q4PXodjsBng9T3r0re6dCZpeDFe/sNQ0mPBkeL7RD6loxyAPc&#10;fyqWwhZG2NjpxVHwJetpviGwvUjMgim/eRjq8Z4cD8Ca6rW9NXTtfuofmEEchMfHVDyv6GsIO1Sw&#10;NXiyCGPYhyMk1YDDy8Y57UsfzPkkEfwirAt0jhST7wcbl5/Wu9JHG7sjgVtvfNTpuZtp5yaarbf6&#10;VdsbfzHgw2TLnjGMAGom7BGNy5cymytrZFODJlm9sDrVwqfsy8ncVBOe+afq1kLq3KeVykZTeOoH&#10;rWY0OpFIpUkLQQMI5jjkD+HNcc480rnTGDii6rtGjOI96H73PSuf8QabaX95BcSpvePqD/EPQ1sS&#10;XohczJjC84K8H8KpNLC43bgD1AzWsHYd+hyXiXw5aiyeaCIRjB4XrXl92NkmBzivfNWtY30QyQzP&#10;ulVhhgMcdQa8S1q08uVyu3GccGt6c+ZE1I6JlvwwtpqEy2bR+Vd7gYnByH9sdq7nRr+S3SWwkdo2&#10;QncDwa8r06SSG+jkjco6tkEetdXJJe3F0kmWeZl3ZHU+9c9andmKbO602/FtdsI93mEdQeGHpW/p&#10;rrfCWSFmVxjKsMGua8LxyWsQn1hFVTjbx8/1FdJb31jYhnK7BtOCq8k+9cE7J2NorQ6CwlaO18ts&#10;F+5PU0q7mkwc0WAtb62gntWkEpB4fhse4qzA6/aGhkT5sdfemp2LSAoxj3YIyT1qtdXQtoxjAPUg&#10;1osuFQqN2DhqzvEEUbQGVI2kVRkqOtNS6Gij1IIr9HbcD1HQitLS5l3ZQgbhjJrlLGR5LkebGYsD&#10;OD0NdJaEMAR29qG7GZpQTEXb20sZxjINWbeUwu5Tv696rwL5kHmZyQflPf6VCZGWVQylSw5GOlTH&#10;V2G4tK5y/jKTdcYOEAyeK881lWDMRgjmvQ/FkR3Ajkdh15rgNaxhlyMnpXfFLlRnrc5O74J4Oaos&#10;wL7jyelXLor9oZc8+hqq6g7QAOKTLi2RsuVLHpmo89u1SOcIR1pjAYU8k1JZatPvhSMjpX0r8LrJ&#10;5PAgvPKWTaNqoRngV802HMoOMEHNfUHwb1BLfwrYxO6osylt2eNw7VjUdinsczqWr6pcaisHlSx2&#10;e7BPReK67StUjWySBmQRJwuAOlR/EnT2skTU1X9y+CQo4HvXGafbzC/MluWVH+bOflrmnK2wr8rP&#10;Vo1SS32xSKp28cYryHxnBfWOvR6kqCbyWJMZ7CuxtL54bz5tzBFBYBs7hS6+ljf6cb2JXfA+dH4Z&#10;PYitqUmtynFTRzdxeW96sd7HKqKSGHP3a6exvI5LdpLebcXUKQDwCBxXl13Ol07RNEEReF2nGT61&#10;t+Fb1rUtaJwh5LdfwPpXVON4nNqmVNfjb7Q+7ue/XNZ0HRSBnHrW94nUebvwOeTWJGoP3RgUoDkX&#10;dJz9oXBG49PevePgbarHcJdQ3Jjm5WaMdwfUd68Ks4mRkcEEqa9o+D1xGNYiZfODFfmO3IHtXX0M&#10;TrvjrawpDaz3NmjMx2JcIcY9mqH4ZrJFFhkAHRfpWv8AGVhdeGhENjlGDqfT1ri/hPql1HrUej3B&#10;Mkbgsp7r+NDfuhc9408MLVA3PHBz1qw3Squlkm3H90HANT3LbYXPfBqG7RuUldnh37R+oLbxWUPl&#10;53Mcuw468CvmbxLcG9vBbwiUsxwVzyDntX0p8esTwCN3Vh5JBG3JU5614fZaVYrfRtMP3oGRJn7z&#10;VzUX+7bZvXinZHdeALCT+woIxcvHKgwyNzj6V1EemfN/x9n8R3rA0CRmgZYwDyCGrobJpN/7xdue&#10;oFcDmy2rWRZS3keIo53svQjuKpmZo5QkqunoSDWsrBVDLkfjViOWOdBv2moU09ykZKReZHu3Ekd6&#10;crNGASwOOpA7Vq+XAG+797qB0qFoI1BRevvUyaZpoYmubZ9PMZkK56HtWTFp0RgdkYbsck1peILa&#10;6jg3qw2ZAOByKz7ORtu0rz169am+hm9yhBENxV2KsjcMTWyrKjxyrtYnjBPGDWbqVssKyTkllbn6&#10;VPpU2JUAAZe4NK4o6OzOhVWt0GUBVuhByKnidc48snPXBrG+0Nv2pwucY6ir0N4jP5eFik7D1+lD&#10;sU3qaSMwyMkD0rkviR4KsvFtqN121veIhVGwCCK2Z9SaFirfNx0xTLbVba5AV1aNwemaqMpRd0ZS&#10;aeh8neP/AIda74Yu5Hlhee23HEyL8v41x9rLILhVycA81933tvpurWL2t/bxXEMi7WVh2r52+Kfw&#10;bfRWn1rQWElju+eBjh4ge+T1FejRxSnpIxcLPTY83tbxAVVWKMP1rsPCMgnmLStyBjBFcEytFLsk&#10;XkGuo8N6g0coj4YDGMcEfjW1SN1oaU3qet6ddQIgVl+U44HarOpWtmdsiBQrdcD9a52yvC8A2hgR&#10;0yBmr6XM8tu3m3BIA67Rz+FcdrHXzXNK3itbZllWQgrjpWks0OGZUBLnJFcrY3tsHWNi24tgZHA+&#10;tbTXcCERuxibH93NQ1ccXpc2k8mVAq5RsZwx/rUN3ZrMcKY/NA9arxSZjUq24EZzTFaNLrcrAMe2&#10;f1otoNyLcNu3k7UYAdcetZrC6juCgjIXru28V0FmxYA/L9aZeRsrAnOW6H/61ZPQphZk/ZtzNv55&#10;ra0yTcuEb7uPlbnIrIQqqquAex+vrWrpyx+aGjQqOnXNYzbaKumWbqBmcPkZz+Fc54o1RtLtS8vE&#10;bfLuUdDXVTpIYz5YyK5LxNp5lhkaRn2j7wxWVHfU56rdnY8V+IKRm8W/Mvyngn/69YDa1fQ2Zhgm&#10;cw4PUcj6eorsL/T4bzxKmmzPJ9lYcAjIBHaukbwfavpxtxBFuH3WIr2/axSSOGlS5k2eMaZf6g2q&#10;xtEkk7buEAzX0t4AlN1paR3Fn5UjDDow4Jx1ri9I8Iw6Y/m28Mayrwfl6++a7vTLnbEqKCsi4wQK&#10;yrzjK1jppQUIlrUoZY2ZLZXRV/hBrR8PNIsY8x+3U1CNYjWURSxEMw9OtXbaO3kgO3IHoOMVzNji&#10;aphiuITkfN1yKzrqzttpVkQsOhbtWhbGLhlkIIHPvUGrWzyJ9pgXcVHzDPas0rvQck0rnFTLeNeg&#10;c+WDtwB+tbunWM9uxmjMbN1PGNw9KqR3u65McsJQnoW710cHlvEhXI4xn1q37qsFNJq4W8pzznB/&#10;Sr0c6/cBxVSOJd5XOG9PWn+T843AqayauWVdbiWWzlQqDlSDgdRXjuqQrp88oUsUJOR3Fey6rIsN&#10;q3mrlSMcV5D4m1C2XUChCsGbAJO0iurDvWxz1nqjDFpJcKZ0T5V/i6VNa3c1u/yswb+lXnQLEGWQ&#10;7G59qF0+LKyMOvIHrXo8iZK8jZ0i8Pkh5cAdeetWrqexYiR2wPpWUUTZtDAE9gepp1r4e1O6lS4T&#10;aYVbJGeazqR03KTvsd/4ensZ4U8nO4DkEVs+YInG2Ic+2Kx9GiltvLR4QoUcA8VNrLTRyq/zNGRn&#10;I9q86pE1lsb8EsbDBWnv5Z4GB7VzenX+9fkbJ64JrZhuRNHtI2v+lccm0wSfQ5H4lpeQ2Mk8NqZo&#10;tnzFRnHua+f7XxVew3skIkljiDcbjjNfV8kaMjQyr5iOCrAntXz78Vvh29pqRu9Ht38qRssFOdue&#10;/wBK68K1e0jjqwkp8wukahdXDoFXzC/VmbA+tbBt7gBZcsrZ4CtisnQLXybSK1u5Njj8wfrXV3Go&#10;afpNiJptpkXhI5lIEh9M108q5tjeSUY3Z0/gqGO/hjhuL6O1kP3RcOUJx2561208lv4fiiN9FFKr&#10;KfLuFkCcn1zxXgd74k1K7ae2vrONjKMwR+UVEQ/2T1rW8P6mwtJ7PUtWklvUUmS0k1FFgnj7FBIO&#10;GH1q3TstDnlVlNdj0CXxtqVxra6XvjS3ZCyXbYVVPpx1H0rVs21aQRS3d7FeQQru3gq25fVPUj0P&#10;NfPvjS8WC+gm0m6WJFI4UkCNuxLDjj1FdT4V1HVjpX9p6t9snSQmLzlZljPupAKk1PK1G5lTi2tD&#10;pviNHqGrW0l1HctapFhTO92Yiy54Pl55/CsDSFsFnMcepIs9vHuHmOX356lfb60X2qaTLAkEslxK&#10;IXLG2vE3hvoT2rGsNQt77VfM0mzMdtEhVlTazW/uQeWX86m/MiYRs9D0Sx1m98nFlN5O0YHlrkY7&#10;hiaRPFOoW0xxumaPhlQgn6emK5FY7eVUL6zc3EglAKxRBAzdhitO/l3xtBFpZsrmIbl8+A/OfXI4&#10;qE2i/Zvc6tNUbUrlL53j80ABiFAA+oFWZtag85o4tQsCI1+cbNn4DjINecRXeqLdGa68mOFRho44&#10;xtz7qOtTx3ytq0RtrmMSgZAK7VcemDzWilIbjsketXXiPT7fSop45XjYHDiVTuVfUAcNVI+LLkzp&#10;LFLZXcRAV2lJRwOxK9q4nUU1C20a51S4tbuTTlfMTxncqn0K9/wrjl8ZXovX/s+ynazOFkie3csR&#10;3wTyBTSm1chqXMe7T3un2Vq8lzpkcs0jArIkzSRnI7+tcj4p8LreYvtPi813G5405x9K4y38VXVp&#10;aP8AZnm8kHK+dndH/j+HSu68G63E/wBm+36lcwTSR7hKo3An+6O1TH+8bRUk9Tj49FukD/uXj28E&#10;MuKbHbuJcMdpBx14r1e/hstbVYpr23jnQYTYQjc93HevPtW0t7W8khklWQoT86Z2kdsUp2Rp7ZPo&#10;DzRJCiKMtjmls7RJC0nT1A5FYV5OIzhSGYH7o71Ja38y7VU7F7nNZO/QFK7ubUkHly7hgrzxVeeO&#10;GRtxyp+lImWUyeaSepHb8qq3MsrDYoDfTr+FZtMbLRh/d8THAGQM0kLT9FBIqp5zRj5gQTVyyk43&#10;MR9akUbXLsMhHyhjxUt3jZu596gby/vo3404SM8fZu2aVtTVbEun3K4CsvfrWoG287sg9KwoUKyb&#10;uQPSrHm4fBbgdhVSt0IaucvHELzVo7W/33JwVDRSfMp9DgVp6T4IaK/ymrfZOcriLe30ye9XL/w9&#10;e6Bcy3QuVkZcs8guA2AOwUVzmn+KPEU15Mb/AFiy02zzugkljDMB64HrXpScpao1lT5FdrQ9L8SX&#10;enaH4Mmge1tTbxRkmOeQhZ39W9TXnmp3beIrGC3sYYbB3hBZbXCFh6YHJFaOsf2Sy21/ea090XX5&#10;C8IKOw9uStVryNpLee+0ZrCe4ZQss6F2kiB9gAOKIPSzHGzSjE6abx14Z0/wja6YtlNbXvEBxASE&#10;I4JJ6nNQt4q8O6bpTXUcs0szZERthuKMe5QAn9K43w3oM9pff2o/iRpJoj/qXiDRkd9wJrt38VLG&#10;sWnafJaw3ZGWjt4kQsc9SyZP4VEocuxMHyy5Xsia3NvqGiS6gNTlW4WH71xGfnU9eoBz7Vwmt+Mt&#10;Gt400/7NHEsaEJLLC6x7j1O1eefWtTxbH4stx/a02pSWUKHKRHnzD6d2/lXCXWpSeINdSLxF50MK&#10;xfM9pEFYntn0zV0qS+IqrUUIassWOoWeqOljozXFzcytlzJblIwf7pPp9Oa9K8MabNHblrC+miW0&#10;Qm6a3GEHHKA9SP1rl9Ij0+30yOP7dCIoPmW2knUyyf7WB29c02T4jzQ6idL0+yhS2DHzm8tQAT2C&#10;r2+tVOVtDzHFy16HSzeIPDkIXT9O068mlLlpmZMRyD1IPIrl/GNnf67b3l1o0ySW1siB7ZBtCZ64&#10;U9frVePXftd0LiOO2aSJWDM7kFfovSuB1bXbxfEJhSaZrVyfMW3baR759PUVMJNvQ0i2tVsTaWLc&#10;3IuRey3t5bkhoUtw5CnjoTjGe9bU80EmsxtZRw2kzxZdZF3ScAcYHFcDoxez8SSXStftDKpBW2AJ&#10;PPG4+lela1N4dulsZ7LSbsFypnMQdWJ9eQAo9aupqyLe+10Nq28QtPYC31jUJZ3ZCE8oANn3/ujH&#10;cVhaV4vSC5g0qERQRQv/AMfu7DNzkqCepx0zxWJ46trGxLB1EaEhsQElifdj1FSaJHbXOkJBf6df&#10;WRUFrXzvuMPqBk5/lUqkuUJQUYpHf61qmmXc5ZdR1fU5ZF229tcYG1ux2g4zVXwlq19c+Jjp/iCE&#10;xhQ7LBO2VUKOCcfdPvXIeKY9MGlR/YL6GCbaBPB0CN7c5ameEvEmm2kxtY4btjKp80IpZmPcknnF&#10;Q01G4p3UUei31xdRtHKMrp4JYujAD8B/Wse98ZQ75Fjs1vQvyrEUJ4Pd8cfSqusNeafYvfR3FhNG&#10;q5+wYLsFb++f8K85tPEl5Bfvfwq1puz5jh+D6DHp7U4Qc43NvZ+7zI9KvNUkv2t7Hw3pDNcBFW42&#10;xMqIT/tDGAOvvWno1qNNl/0y6sb+e2DGVnH7tSORtB549TXjZ8YahNDI3nW9m+cGO3DBpf8AaPOB&#10;XT6Ppl7a6MniW9vraZb0YSBXJ2+pf368U6kWomLbbSZ3the6VqSyara3j2f70xM0rM53f7Ix0PbH&#10;StPRvFsGnSCwtbOO7ubhyY4njy5YdSzHI59K4rXfGkek2sVpeSxfZI2XckMCoduM/KAP/wBdT6ba&#10;6L4vso7vS5GgMtwVRZnbe/oQB0ArmUG9WErKVpHZPezay8kI8NxyyKAzvMNpgHoo4Fc5p0z2Woyx&#10;ro96tvcShY547oRuG7qydxVifwfa6DqUcGs+IZ7jYc/ZIrjBRj0dnzhselM8b2thaXVle6baveT7&#10;hIWuJ8x7gPvNz0raDt7tzRR5rpMr2ug3C3+sakt1Yw3TgwtFIrvJ5fpuztGawfEOqahYaitxbyWt&#10;lbxwBJQoAMpPHT6eldR4Q8WW/izXpdKa4sLe/Yb2Yo/lSY42rgdfrXT6r4ehTXlWbQNJgeSMiWQE&#10;yBB/sjPBP0pqVn7yCnKMrqW5x3gbVNS1/Slt574iFfltEEIRUHYM56+361f8X6Tqd94euLe4CvOp&#10;DY3np7kcYqKTQNc8ry47q3ZGm8uCCE5eIBucg8Ln1FaWkaLJawXFncatuimmK3Fusm7bjoC/f8KT&#10;iubmRVNeykeU6boSaV4Zuru8gZ7xZPkkik3pknAXZ0/Gu/8ABfm6d4UlOnarIEnUieGBPk83s7bu&#10;lAsLG31W52zR3KKu+O18kLCR6sc8V2nhPWJLjRP9Hh0l1uWI8uOIbcDrnjHXvTqVByspq+x8/wAu&#10;qtbeKJ4LjUbm4RpCXmRSZS3+z3//AFV6N4I8Habqdvc6hp2rss8EweR7/JuJQeQSGB+XtkVP4htZ&#10;PC3ib/hLLOGB2kUxSxBdyru67QBS2V++o+VrEV4kamUxsVlEWQeibScZJ+uKqU42TiOrdT02MmbU&#10;Gj8RjTXnt0Nu7SLJs2IHPBGBxkjpS+IrfUluftMdxK78CGG0VizqvUkjv7damu9CsrFLjVdS1H97&#10;dy+XKgiBVAPRieW9xWzpsNhpbtPZM8FjcgKpuJiXcgc7QOfrWFRp6hJLmujnddsZ55LDX7Oza3ng&#10;dGnhYEo4z95gepPfNdBZT6xdRvNd3Eccr5wrxNuKD+EEcAYpmmXGk6lbanHaaTcXreW6DczAMvbq&#10;eefWmeH7s6ZbeXeaYqi3tSJInm3I/dQB2rGTuh6s1Io11DTJFuU8n92SgRxvcDptLcD9araRdX2m&#10;TxRWzieHYAYvJGY+fU9x1zVfUL8T6Skd5axWiThAhtySId3ovbjtVK0WPw/4ty1wg8uMNFPOxdWX&#10;sSmec+/cVUE2mU9Im/eMWC7ro3QuSzbJEJ8sdwV781yus3Ufhu7+yaZN9tuNpea4gYj7MDz8+Bgf&#10;QGu7hZr6CWaz/wBJcj5XVAFJ+npWR4lTS9JL2PiDR/NkMYcSRy4Uk/3gv8qcNTWHLJamVa2NxrOn&#10;x3SzXDvGglc8gSBvfrn1xTxrH9na0FtIBdytshkaaQptz225z61Da6xr17qNi10LiKzXCwDaE2xj&#10;09qwNT8T3154ojsNDjjMkUu5rgxAlG789/xpxjq1YmonJO57LeW3hrUNPl0uSytZZ3XgWsJQ78e/&#10;f3rhfDPhWbwjczW1/BAZ7iN5YZLaTzWznhmC528cfhSaFqVxJ4kuFt76R7QxBruSQbTuHB57Emt7&#10;SfPtb57641CT+z7hNsSwt91O0ZOPzqFOVnF7AnKMeUvw2FlqFwkmprdlARtMcypIzEcEAHOPr1o/&#10;1Wian9vvING09QFQvuklfGck4PU9K2tJbRZvtE0YSGPrkv8Ae4xwx7+9Z+qWOkaxaixt/On88GNx&#10;EdxwOynuaIOK2BTT3MTS7HSG8Bw67YzyyXJmK7GTHHqSev0FZsskcwZoryJJ9vzQOAVb1Hsa6HT4&#10;9K0tYNDhdAiBiI8Mzrg8s2enPYU3VfC9m6pqdmsci4JJxwprWE7uxUZ9OpyBS6iBfa3l7Q3HJ/D1&#10;p1pczS6jFdSWiQskoLSMnzPg8Aik866jvjGYd+3cVaSQhVHqQOTTnWK5tHS2uNiqyMZWUEmQ87Qf&#10;QUPcq1kdZpcB1jV22hYnf5mAGM1n+OLf7HG1pt/eN8p45IpkNvr2m/Y7xbyJpo/nCFNu9T1H1qDx&#10;X4yujfi4u9ISQooBMQ/efka0hKwo3s7nIytLDZyKFKvGMLu7Guo8GXF0C2WBR488nniubEk2oSTS&#10;20OWl3MsEhAJz659KteHbu5t7mPfJ8u8RlRyOTjissRKTWhgoapo0tdjhW4femQckBTjaTUGiTXF&#10;szSQREnsQelVfEV6qPNI2cx5+TOCcdqvaE7X0FvJDGYUP32fqc/0rnjOSWpc171h17G90n21o41O&#10;ctjv9a5q81m5umu7MqyLjCufun6Cuzv4IbFTZsSGJGNnIzWDqGg6jdIX06JWBByT1Bruw8tLFODa&#10;31MW3hjXRNQsreayeaW3aUpcKCwI/jQnoRXm9nfXOn3e1WODx1xXdafYSRaulvcDZJMxjDyDocYx&#10;WHdaMo1g2lwgLbtvHeteb3mmQ4e4MXSL+/kh1CSIrDJIF3k8A/0rvJYbWPSiqgzCNMKP7xNUNIt9&#10;1sLTbmKJyoHv3qzrltqCQiGzh3Sg5ZT2FZSqtSLhTsuYzNMh82byYlKkgtgHAwKmXTdakv4xDbSE&#10;uPkbaeR9a7T4faXYXui3F/cI8d9bSDzY2X5Qp6H3rs9BWFbkWjyBVkUhTjoe1Z1MZZ6Exp8y1POv&#10;D/h/WI7+UXlu6B7cqCQcZ4NdLJZk6HLYy5Z0+ddp+YqeCPwNdrYtNNcJGy/d+VyRwpHHP1FcNqWo&#10;rF4vX7z26OYZQB1U8EVnQk6s2y5RUFdGLq1pbW+gSxW8cr3EdwAqnkurLxgD3rynxDHJHK8cwKuM&#10;hgex9K9ru1EOppJHww8oqw6/LJjjPfBrgviD4cZvFWtWULPGLQPcbZOWdc849+c12e16NlwhzI4v&#10;wlejTNctdSdS628oZkzjcv8AEPyr3TxLpun6naWuqQx/PcRfulkGCQBxmvBLGCaaY+TDLIiOFYop&#10;OPr6Zr3vwrb3jeEr7T5fMnm0397bSOcloyMlQfoentWFSXLNSTFGLUjjLezY3S2zgqW4z+FWLmEL&#10;ounzIDna8ZOcjKt0q/fY862uk3De2ArdR61a1axeHwDpmpI6SJLeXCqAPuEY+U/iK9CU1oc/J7zR&#10;jWFh9oudPjnkWGG7kCCRj9znGSPrW9pdrLZ6hADkPbzOF4/ut/8AW/Wqfi6OGGy0f7MWWKW385Oe&#10;mT6/WuztMXVrpOsXAcSSQSJOzrgNIBgEeoIxXNVq6X6FwhrYdqE+kGxh1dxtstTf5lUbFikHDJn6&#10;9Ki8QWGiHw7cXGnT7DtDN5cmQ+Om76VU8OiwuNHfwvqV0I7K9d2ty43JHMBkcdgeRxXOaDp0cTXd&#10;mjNE728kW0cgntx+FYUpuz1NWpFSBmZCu0Y7Gq95HtbJgG7/AGRVnRrHUHcW8MZkI4LAZUH61qPo&#10;GtQ3Uf2izlMePmIX7ua6HUSM+V9DmtTDR6HcTQoGdCJFQ9Vzwa8ZmhuL7VBbwxnzZpQqJ6sTxX0U&#10;vh++kvgl0rLFNC8bow5PcH9K8l8VaDceHvEtrPc2imJbiOYx78lk3jIyPUVdKolcqVN8pxF9Yy2N&#10;7JbTbfOhcq+052sOtbPh6a6vbtI0eMTJ8qk8ZBq98TdMWx16aSFEWG5/fxLGcqqtztz3x0qh4IuE&#10;ttXE0hUMBgA9KucuaFznqLlZ3lrourxyxR3Mch3sFBX5s1013pYmY2LlUXaB83f2NafhZYRE0hny&#10;GjJw2DjHpVHXIZGkjuLGaQsrcq56g+leTzts2UVa5Pp+lsLnzo3aKVB8uGI5qWLUmM7XEjLuXKkb&#10;eSR1rf0/w5BNp6MmoNvkT5/nwP8A9dcxouiyWfiVrW8kMi8kHqCO1C1d2Pl0ujfh160ezZghUAbi&#10;Mcj3NZx1I3Myi3PBOMbevtXWNplnaQNDbhQWTjIHB+tc5Yi2sb4uyJJLk/JnGMdaUdynKy3K81vL&#10;M7/uHYdxtxirWk7gP3iMq7eCW6n6V1ayLNaeZawxxSnqDzimrp0t5GAYkZu+eP1pua2ZWj2My1jt&#10;1KvHK23OXBq3ILeQ/KA6nvnJovNJ+yp+7EmW4IHJFVItPurIPNtco/IwMbaqPqU72OZ8XeWjmOPI&#10;Uf3q831/iQOvQdRmvQvF27IZhhcYJP8AKvONec9F6Z5r0YL3dTkluctq4Hn+cvU8Y9BVeJhIdwxg&#10;dal1B1CuhOD0qra42nNKWxoiaZVxwMVA+c7fSp92VHH4VHJuwAwqEaElqvI4JPbBr6K+HUgXwxp9&#10;nJHjK742PqfevnmzG6QKK+m/BHhhrnwro959oKjywSoGPxFY1XYbi2joNViuLnR3tZYQ8bL69PcV&#10;zlrBb2NuAAkjYww6Efh2rtJVNnp/2d42l9GHpXO3NgGhM07RoCcgMcNWNOKkRUXY4vUrO8WWTULa&#10;ZvJB+aNeqn0pJ9QfUNClaxEsU8ZAlyPvDvVy8e6s76RreMSwYKumM1laRE0muSQW86G2Zd5iXh1J&#10;PQjv9a0op82pCZW0jw1/aNvLdLI8XkkB1QcfXPatPT9Nh05vMSZpQ3LBhmui8M28cltqti7fZHMg&#10;ZQTjK+oqgdCt1mmMGqB2zzCD0+ma61O7sN6bGL4nAkVH7/zrnbJg2duTtODXSa7AyWQUtkqcbq52&#10;0XbI4I+9zUrchmlaPtbB4BIr1v4HTt/aEq7yHAG3ceCM9K8igH7wDdivS/hC0Y1YpLFk8FSGwa6o&#10;7GT3PUfHoklgmjRwhaHIDLx+BrjvA+h3NpqOn6wLoAs5KgfqK1fFuoSSXUmmreQyJMPLGfvxkn0r&#10;ctrG402106we3QxwpxIvUg076WJhq7npelkNaIyvuz+hp2o4+xybuARiqugx7bXcDw2OKfrM/k2x&#10;xyT29awqyUabN6avJI8S+Lsc09/CkEjIPKKuCeBzXLaP4SsUjWW8uFlYjIK8Yz2rvPiAkM2oKCyq&#10;7IDs9K5n57eFViZcDqrda8tVJctlsdsrKVyWzsLGxQx2zMcnoxzipA3lsSTj0qDexKujANj5h606&#10;RvNUb/l9x0qWiS5FNuQqeRTgm1xJGxU9xng1VWNoUAXMpP8AdpYrhsFX4Ppily6XGrGhLcAQ7sHO&#10;ewzUsEwkT5uSKp21wADEyYJPepT8jA9M1m0IuzCK4tzFKDyK5HVbeSzvQNu0HgYrp1l+Ube1NvrR&#10;NSt2ibCv/Cx7GhLUb1RyrtIylVfCtwykZBFNtoVjIZeOccU2F2t9Qksr21kZ0+6VOM1pxQRtIiiG&#10;UBsncSPl9jQ13JjZ6kkP2c4Ubd+BnjBzUOpyRrFtxk9RxVtbCMHcc/nVXUIVib5zvUj+LtSWoSMX&#10;+045EzMJFPQHoRWjo11a3TZ58xRg7sHcKzpLWzkchFbGexzUlhEId4t3IYH5dy9atxMb2Z1UccXR&#10;SCvUbTSX0QuLQ2rxC4iYbWVz1FZ0bXxtkdFQSEZKjsavafJdyp++hMbDqexpPQpXfQ4rUvhh4U1L&#10;d/oP2aXna6+vvXj/AIs8OL4R197aVRIrcxOD8pFfVC26yJuOA3YdqxPEvhqw8QWzW9zbRNKBgFgP&#10;51pTxDi9XoEtdj530u8leZVWQ7WHTPFdLp/nNAR5WAO5rP8AFPgTXPDl5JIGLWwf5Ay9uwzVe31i&#10;eGFJNq5xznkGulyUtUOFT+YmYKt6sczYy3J9q6+HFtHCrKLiLGVLHJrkYLyyvpjJcTJEV6qPX2rR&#10;0cb7h7qOZtoOApbIx9KmRrTd9Dt4I7eSPfCV6fdPYdxWF4kgljTzrdCpzyBxj2rSimQsjJhQwHX1&#10;qaENcs0b/fHRmHBpU9SqljD8OavdIn72FjGp5JH8q6yBmv7fzIxjJ+XvTlsVhtCHWPD8nb0B9q0v&#10;DclvDbPCyKCudvHalUcVsZc9tLlXQvD87XJnu2BU/wAIPSujXTILNiYz97tmqsN00Q+VhjPQ1aa7&#10;aaAtjD9KwepPtNLImt9yscDj0o1LSk1C2ZNqpkdazbO+uYrphOy7R047Vcv9TW2PmLKpQ44zWbVn&#10;oQ5aaniXi7TrvQvEqfaoP3ZPDAYP1Fb8epvNp0e4edkDBHBx7+tek3dnp3ifSpIpEilJU4DHkGvO&#10;ZdMSzSbT5lKCInYxHI/GutTUlYiCcVbox2y4OnyXNvIZPL5K55+lN8O31zeIJkVVRWKkFcNn3rJ/&#10;tCewtHJXeCxw2eg9xUGi+JolvvJuokiik+7NHwQfcelOzsUpJM9EgvN223k2+YOnv+FJcapNYzFG&#10;t9wP8I6iuTudesNod7gGVWGHU9639Nvvttt5jFJ+MEkZzSUe5ompbG7Z3nmKHCEew4rWtZi8L8HO&#10;Oh71wk3iq300mB4QO2G/pXTeHtet723SQDbxzxWfLZ3sPmT0Rk61532wRKgWQE7av6LcztB5UysG&#10;Q46cUeJdInuyLyzmAYcgE81DpFprTxhJGi+XqQ3JFaScWhU7q9zTmlukPmHle/FT2twkhP735sdD&#10;Uy20v2bY8mSOx9arQ2DIxbzlI9O9ZvltuUpWZHrP7y0kjfcRjgr2NeA+P7a6F837twgP3/Wvfr2B&#10;2BxuwOorzj4i2UckKsqg84IJwcVpRcVIwrRvqee6P9taEASsyqBwTXVxyXTWy7l24Xt396xbK7tb&#10;O32lgWB6AVorfQzWxkjkC4HK55/KvT06Et2RDO10reYjrkcj0ruvh/rdxdxmC4jVWQ4LL0NecT6t&#10;CVMUbB3BxkV13w91CPzgN2T1xjn6Vz1/hLoSTZ6gJFTHUk8HiotSuIRBlucdRTrW4inVNwIBPUH9&#10;abqNrE2PmyvcVwNm7KdlDZTPuhGD1xjBFX0ikh+5k46cdaq2sSqT5TgH0FaMcsyptfH4VyTY9kMt&#10;rxnJjkUDHGai1TTY9RtzFI2xiPlf/H2qU/O2VyzDisnW/E2maKZ7XWpXtEaBtjngq3bg/wBauknK&#10;SsYVasYxuyho/hfS7GSRtXsjc34kOGX50iX+9wf8ayfG2i+NHuJJY9fs5Y4WBjSdVxImOMdm49ea&#10;ZoPjLSodMmttJ1i5mV38zA27Wz2IxlD7gkVrpaXGpWFrqkYYW8kh+bz0cwuOm9R0B9a9Xm5Uck6j&#10;la+x4v4wvbzQ/LWG+SW6kk3sY4mWND/dweMfQ1X8HXdxL4nmvdX+zJb7MzW80ghz6bQ+QfpXtWv2&#10;cWsSRLfR2F1GmWkZYQEc/wCzivIfHkGvXkb2GmrPcW1muETylyi+ikjJH1NVCqpadSU1F36lfxFf&#10;2Oo3rRw293Bbt8sbRRKqY9lPX6isnw34i8ZeHtdTS/CWtaqJXf8AdQJICrk/9M2ytYmr65qi6fDY&#10;Xl1Pthfd5TKoKfTjI9a6Pwv4fttWEF5quoGORjtWOa2lUyqejpKo259q1hTtH3ti6cHfyO5vY7i9&#10;L/23FJb6weXFyBE2/wB8dDnj0rM1pbyzuYYr6FrYlQMW6YDY7swz+nWmaT4D8Yao8+laK1s1srbn&#10;lnlCsyHjJJOTj2HvXplv4X+yeGrbwzqN75epWSkSTFt1ux6rtb1x19axdJR1uVKm0ua5jeBb/T4X&#10;kae0M9w2AwWXdz26d66i5umn1SNtQkKRAYaLySzA9vrWZH4f0yTT1j0qWGXVC2XEM3liQemeMGuj&#10;0nQbiHTil4sEEi/OryO7uh/u7j1rNwT1TFK0lueUeNLHVINcTUI7rUWsS4zHbqFWNc9COtdF4VtL&#10;OZZrw6FKqfdE78yIT/EM/wBa7DUNJ1NLf7aoljgB/eNLFuDr324rOj1bSDJLZSalqESuu1fn42j/&#10;AGcZp3tEItQVupSbVdOsQba41ZrgquEjbGGH4cA+2KqR60NsmdMSeFgF27zvX0cY7Cs3UPA/2nUR&#10;quga6t5Dkl4bghdh/rXOfEWDxJ4JSOW3ZtrkSC6t2LIhPb6e1PldtGZ/CryZ3lq1vNbq9+lvcHJ2&#10;qs2Sw/Qgj0q3c6VZ31lmwml0y5jJ8oBflb2OTx9a4Xw74nsfEPh4tcabC2rKcm7jQhj7ZB61uKja&#10;hp1vFBr1jbXedrR3Q8sfqc5qOWV7GtpGvqGpRN5MNxIBe2yfMyyhpAfoDkirFm1xrVkd97Iis5WJ&#10;SpCsR9RXmuu2V1Y67Fbr5l5qlu+WCYJKnqV9RjnFbbeKprK9VZbh3LpvUpalcHptYZ/UVboq2pdO&#10;mt2VfEUF5o+qPDcRsjg9/wCIVbjuvMtAVjI3Diugu9attc0aCLU7eEIOdmMOreuepqjY6PLIJoYZ&#10;mgiUbkSUZ3j61nKHYqNOSumVdIuGG7zJCR6GmXt6qyZjYhge1V5kkjLMEJCnB25Ios7VrzMcVuTM&#10;xyFBxn2rN02Fr6IqvqVy837yQFQc8iul06ZHhBZ16dq56fTmhY/aI2jZf4TVi1aOOJgTj2qHFBFW&#10;ub8cqs7xq24D35pyMUYbXwP51z1hJI151Cpnj6VusqFA3NRKFtyltc0I3XCtuFOnZR+8bgCs62Ul&#10;sbulWboERHkf41KRdiS2ghisvtE+g2t5cMcSI1+yqF9Qufmrkta13QIzJFB4ft0ZT8wtg2PxPQ10&#10;1tof2y0h1HUF0p4lb5CszkuP7oUfdH510dnq2jyWP2GWG30+Mjm3IC5Ud+a7+eMGaw1VmeWeGTHq&#10;Fwk9rC8Sliu4NtYf8B/irqn0+8miFjpjXzAS7p7Zrn93k9zjpXVXHh+zupk1D7dLBaqpBaNRgfTt&#10;WF4i1zwhbSkyXkgSPHliCPa7uOhZien51bqcz90xlFU3vcj17w7DbWoW606OAuv7uRrkYUnrjHNZ&#10;N1Z6ZoOjo1rrF/JOH3CSI7tx/uq2MqPeuJ1fxrPdarN9l8y4ZyVRGIwG9qzpPEWrMrvqUYZgQBG3&#10;BGO/HFawpysZyrX0sb2peK9eiuN88drHEyny03eaxJ7lj3qDS9cvPsRhks7SacsXCGZUZ/qTXHX+&#10;vW+oBi0v2ebPK7PlP4isK+v98fy4CqeCR1rblick5OTuja8SJJNrcM8iW6zPIrLFE+5lGe+Khu7+&#10;30/V5Hu7e9kc5Cm2u/s5/Hg7h7V2nhbXNF0zQPOsdM0+F5FVbyXBlZmH9wnj8Kwde13RF1O4BslI&#10;lGS7SbSePpx9KxlJN2sa05c8WzSt5tFutC3i1H2lSSj7mG3PJx71ix+FdQvdRgt5Btur1wltGJ+S&#10;vqwHQViSeKrexWaPS7DbvBBZpDIM+oz0rL0/V4XRzc212bjcGjeOfYqY+nNKnCSuyFzRjZHrfhnQ&#10;Na8Fa1LJqE+nCUYXehMhiU8bhjj6g12Fv4otIdVNpqVxbaxc3WVQ7jDAVHqWGBXz5qviO+vrfbcT&#10;O2zgDPb39fqazzr9+Ai5ACAKrH5mAH14pzpykiHTk9dj6G8VaZNeSDVdKstPaJJAjBtsyR54O0H7&#10;xrH02K5g1KSxvvtmqag/y28asAFTHTBPA9hXmej+NdaV4bGTVW+zu25mK7AG/wBogZx7CvQ/Cxbx&#10;J5j6XYSv9nAS8u4nG76qh5Ue9YtzirSHOTaSluJ4z060tLA2t5apFOBuENjIoBH95nGTn1FeY+Hp&#10;5rLxfb+U0tokrNHtVicgjjJPWvoHRLPSY9MbT76R5wjEqqABmPuxGTWefBGi3utxXbWn2O2jO7zG&#10;lywb/aA5xV068LNSNoOMoWkeY23jSKxvbqO8jmkhkj8s7PvD6VxGs3vm3EhhVooCf3aA9BXvGsfC&#10;vQmvmuopFaFgy+WTtkz13DJwB+dY2i/DHRtX0p/sP2ie6UNv3vkpg4JKrzitKc6cdmaNQjonozw1&#10;7iZoxGzEqOgrYsfEeuSOYTLcXuUCCMNgIB0IA4r0HUvhIbZ5Y31CITpwkQHGfQmuUvNMv/CN63kt&#10;E9w8ZDfIT5YPHX1rdqE9CHST2F1aSfVPD9vLJbyyXcZNuUXLEsOgx1JIr1vS9B1SLwdpP9papLpK&#10;W8ZYTMgSeEEcIEGMjryfWvK/Amr6hY6/PHb3Vxa3c0fmQSR4DiQemc8lc81V8Q65qMl9I15qVzdT&#10;N1eaZnOfxrllTd+VCcea3kd9o3iG1j1pNPla0uI5pCEkvWCrERzuJJwDXReNdOm1hI10bULWRW5k&#10;dn+UjGMhR1FeFaTrEmn6g9ykdvO2ORPCJMH1APGeetdzovjrVU8Op9nMdu6yslxLFEonKf3Q56KQ&#10;elROk4u6IheFS6Whu+GU0zwjfybnWHUtmfPUl3QjvycBT6da6e08aW8vlzSSZkMuJhGC0kmf4mPY&#10;d68onn06+uDqJQuiy5kimnzI49yP51V0zVLWDxGs66aZdxPlIJTtU+5PUf1onT9pqEoq7kj1rWNX&#10;M8QOnQLHLO7LJGpxuP8ACSTWP4cn1W41iSzlmMVskZLBDwH7nPYfzpos7zWLRI4kezV9rPMrBTvU&#10;5A962tSnbTNShmu9M2b4ypfJw5I5PHDfWrhG0bM1XvIfptpplnrqahqcLyW6xFS0ku1Bn+96/Wt/&#10;SJLbS5re6tL/AE62024kwkVuwYyHPUdx71wfjhZltzqSSE21xEPLRT/EP/rVxlp4gsbPTBZQ2k0V&#10;6zt5t55m8tk8BVxhQPUZqJQ5loFWDtzdGe761Z30mjX9xcPBBa27l47gY3Hg4Uk143H4uNiohka3&#10;ZVBDTrEHYg+q+3bHNdJ4p1+VvASt9sG4qm11O7fxgjP1rxUNIsTeYQ5bqRzinh6fNBplaSpo9S8Q&#10;a3pOpaDYJq19eNbLJgNHbkyt/tNk4A+nNWfGMP2VbDUdBQQxoE8ti5Zumdx9B9a4jwTeSTXzWMlo&#10;b0SR4UMeUPbb/hXofhTSv3d5YeILPULe3CnyFkOGX6n0qZw5DKLd9S/4V8S2p8NtLHDfowl2zwxK&#10;qwz5PzuW6nnooFaENxbWmpmPS7RI4pUKqqjLKx9iePXiuLFzZeHrxtNt5b2RVcMwwBGqk8fQ/wA6&#10;7KK3e/u7bVLRrFFjYNJtfbIRjjJPQfSuWpoyoJxbiLFqH9m28lnqWr/YkimDRyRQea7+xBrI8b69&#10;a6d4it77SZtOkV4w0r8TnYD3HRGHPA9a6HXbOymlTVrSzjkmTGQPndT0yB0NeYa3FNrXi6aG4lS1&#10;wjO6iIABV6gDuT/M1pRipanTGEXFtHqnhHx5HqMg8ye2Szh3NB5kA3u/csB29Kl+Id1FfaJbTm+F&#10;x5rhUMFsRKQOeAT+GTXlGmafqrGW10v7U6oyuLeFAd7diTjity/8M6nc6INY1+8mXUGJL2sZwqgH&#10;Crk8flSUVGWjM6dFwludHqOq2dpoih4NzyRYjE8+6Qjvg+tcz4Q1y30fUbpZI44re6mAW3BDsPdj&#10;7nvUN3LZ6fHpNtEstvfbStxFI2ROxP3QedoIxXKeJl/4mrJ5irub95KqEhO4UDvjpWqo6WKlG8HG&#10;59AX9xazWVlcRtax/Zp/3sZUFJFI6se+P6VYvYbXVFjaG+k3swTfG+1AvZsHivJtG8YJpNpBpaJJ&#10;eSBgsZkCkKuOrHp+FbFlfaleTRLfzx2tm26QSSyBFk+v9K5XCa0ZnS5ranZ6jrDrd7Y7qzFlGoWZ&#10;JPmZAOOB0GQM1d0fxVbLZm8nLW67sQGFMMyngHj1rzzTr7Qbe0vreONbnO+aW5kblgeMBc4Pt3qv&#10;a6pdWLWqwRx3fmFfsaRyb8k9iP4fpUOPYmavseorZ2ckst7bNcA3JXzUEYYtjooPUZrfF49uI7C9&#10;Edu6cGErtJB6Djp+NcrY3011p9zNKq209soWSOEksZB1yPYdMVtLeQ6jNGqeY8ohWNXmA8wMT3HY&#10;0nKxau9zF8XWOjrcmawW8MsikShn4yecAe47VW0C3Om6HLP/AGfFaJKd0Qmy24ngn6n+la+qT+Si&#10;TXsttaRWrkKisDLM3OT6ke5rD8QXOoWljBeRXWptbXbCRIFRcc/QFsfj17Vvzc5tFuVonQaFJp91&#10;pN39surh7m1TdFK6H517KB29K5zX9PubLU0k1C1kd5kDGE8SKrdCR6+1aHhHxJMmpJbahZyWAvVE&#10;PkpEzlu6vlvue+KxLR3/ALUv0VlMyT4kM7klvdT3NK7gWpNJ3IY7ew+zyQ3jrC6yffZMsVboMVa0&#10;yD7LqUSFFa3mBgVigUZ6qcdulalzo0N/HALqMQCWUb5fM5RP7x7YqpaWizagRYz+dApwhfgB1PHv&#10;2zVt3iZuXVHPeJrC4uPEpjl3LGTkDbwTXSeHbT7PqkVvJEotwg3KsmeR3+nNb2rWtpcz2spuIQ88&#10;ZKn+Ekfe59KyfAtnZrqty1yJYTl1MgYMiDPy7gOea53U0sbShdcxd8T2sMM0d5wseCWwck+gqgrO&#10;pMkDNGMHCk/55qhc/ZNZ1KSGHUL52tX/AHgQ7Y+DxtUjk1Z1GW3gMlsLpJZYgDtJ5dsZx+vNXTrK&#10;45QuVb/S1upxI8IMm5Wz0Kn1+tY934aupNSnuJNuPMPlkn5sf4V1/hq4tby4gimlz5ibsjr6Z+mf&#10;WtbUYbGfEtnI2xPlkVhgqf61v7fmZEUnozmdOsbVbu3HkqshXJbtnv8AjVvxDaG1tnvU2s3U8ctz&#10;VC8vImuHazIfyG6L2HQsa2bWO4vLO2Z9vMR3gnqd3+FctWTi7gpK7RPoNh9his71laWy1BMOwXb8&#10;x4wR6g1YubU2utLZTYQZDxsT0H1rpdGtWudOGlvBAkSkyRS5IJYdF9MmsHVYrj7ZHNcyJPz5kaof&#10;mVgdrKfQHg49a5nK+pSptxZ0VtazR3CzZ3mdMgjkEjgmuR1zw9cWi3sk0aMsjmRyDzhTnA/Cu509&#10;pCtt5YVxEf8AVKeFU+9TayqNCLW7VJBIjRbgOeRxis44l05aGkYKS1OD+Iljay6WlxaxgZjYZA6N&#10;5e5T+Yqh4h0mS7k0vXbmGRHurBVIzkyI6YJc+zV1SWN1P4fls2izKFidQ45BRtrA/VTVi9jNz4XW&#10;xsbWUNpqRSww5yPKDbWXJ68Z/KtfbtpF00k0fNvgWS80nxsbe1AlVX2XMMv+rlAPAYd+eh7V9LfD&#10;6HSryzuL23gdIJd0ZjfBZAcgj6jJ/CvFPFWiNo3xRH7mWOCSdboDjcYnPJHbgGvXvAF7IdQeOSJG&#10;ZS0MwxyJI2yDx3KEH8KWKrPSSCpT5KhwPjDw5faXqlrpiAyu26RWY8um7t9B2rR0PSX1D4f+ItLf&#10;eZtPv1vIh/ssMMa9H+I9jNPZRX1mIZzYuSYpPl3gjdkN2xzR4Mj0+41a88mRW860RZoduCYnBxns&#10;20k8jtW6xjlTTJlTipKR4/f6c9zpHhw7yxWFo2/Bif5V3+n2cj6JHp25vLYM6huinHUenFQT+Fbi&#10;xlk0g7JpYF3QAtjcMkda1pDNa3dl58TAxRmOVMZ3YHX6069d8isSoJTOLuNBRRpbS3stqrO6I4j3&#10;jep+UH0BPerd94Xabdqiytbvv2SorYIf+KtrxBDJJ4UudNx++hiF1CrNgglsE/kQar+D9UTWvB7S&#10;uoE4MkMx35ZplHTHoRg1n7d8ugmlzbEvhbRoIlWG0kPmLgqn98d/xrpJ5n8jyl5KcHPcV4/puvag&#10;dbWO1knjlim2lV67vavT/D+pf2xbyXGALiGTZcR4wc/3voattpambfK7B+6visbgK6HOQOfxrnPG&#10;/hZNW0S7s0hjkuIWUwy7BuRc5x711iaY7ag/lSeWJFBYbsZ9KuaXDJa6tI7owY4Qg8hge9ZzxPL8&#10;JcbnhHjv4c6tP4UXzIFM9nIxjIP/ACyfkjHbDD9a80t/BepWYM01u3GOOxr7S1mGE+ZEVDBosuPp&#10;XGaroyzWe23WAQc7kI5J9frW9LHtKxFSnGR5V4JiWx09l1DdvkGAB1X8KnnuJPtqJHADGWwB6itP&#10;VrK2scqkTHaSS7nk+1Y9lexrP5twQkeeCTxVucd0Y2srHRaVcw290I5maNSPlBHSuge1tXiWaEK7&#10;Adc9fpXJB0u79Z4zhFIIA/xrpo7q3axZQ+11HTHNRJaXCPulbW/MktiY4wHUYAJ6muU06waPVxcX&#10;j9P4VOee9dBdXUZkjjkdtpPBHUVJqmlMLmGa2fdE4DZPPP1qFPoS1dGywgjjSW1m2kdAT19quwag&#10;yxjcCG7gVmW9uflz8oPUdAKvoY1QswBHQGs29S7Pdl5ZtyiYEljxz2pt1ceZHz26j1qtDPF5eCSt&#10;R3Eir8rHhhjNXB3YdDzrxrcYmkHZT07ivL9dm8tmIIyelekePlZLmXaeOucdRXkGtzO1wyuxB6AV&#10;7C0iZ21My9lVhjqc/lTIG+XtTGGacFG4enekaImGeuB780HJbg59DmjcNpOBSw4J+7+PpU7FF3S4&#10;/tE6x/3vlwK+wvCVv9m8OafathGit0UjPTivk/wfaPda5ZwxRh2aVfl9RkZr6gv5Lq3gBtsFgowr&#10;H2rmqasitNwWh0rKMYPK/ToawPGNnNNsjtVG/G9R2+tVLTWr2OVVb5c9R1B9q3rRlmiZrldyycAn&#10;jaPasr2ZlTr82jR51Lp1xFLtkkO/jeCuOf6iuZ1Hw/df2k2o2Tul1CNyMjDLDPIr0bW9PvIXILNP&#10;bE4STkkj0asq2hjFwPN6DOfWu2m42ujRpM5K88Y3lrBDJqVq4aFSNzADHp9fpWLpviaG9me6a8SV&#10;2G3ao2bcV2FwlvqE81jeRHEoIVe5/wDr157rXhO7tJpLfSxBNGW3x7x8y+3FawhHchw7M6e3u/t1&#10;q/7wSH61n24/0rZ7cVB4P0/UdNd2vUZllOHbPAOOgFXioju+nOeKlqzKSaWo8Jk4zz7cV6L8KLdb&#10;zWFV52tnCkq4PpXn6KplB6V13gYzRa3ayxbhtOTg9u9dENjCT1N3Xbu+/wCEjkkkkVpEk2qwQAnn&#10;Ga9ZsrldS0GCe4kK3ERVWyehryTUby3l8SiWTmMy/e6CvYfDrWGo6eqqBhuuRVSIgdlom37ErK2Q&#10;f0qjr7sZlVT93rzSaS0em2EsbSE7SWAzkVhvfSXl+s/Dc8Edx9K8/GVFGFjuwsbzucf47to7nWlY&#10;FlMYGSDwTWDeWpkTbwfQ5rQ8Q3PmazdSLl038eorP+1KwK87COMjkVwxeh0TWoyKORNqMg2hfvet&#10;E8CMDg7SetRLJLDKVZ2kjIyM9h7U+BtwzuLntmm5WIsV7eSaBzH5iFM4X1Aq4pyQW59xVGcR79u0&#10;jjPuKt2XmK2GwVxSZcexPN8skcinA759asGbDmOQ/Q9qqajbma2ZYW2v1U9qoQX0k8Cq64YZU/UV&#10;BDTub6XEEaJvddzuERAfmLHoK3dN+zmySaTTblUJaNppPl+YdgPUevevO/EXiBvD+gXd9DZR3M6j&#10;KCVQyKfX1z9K8s0f4oXlxeX8lxJO/wBoUBIlOI0z1zk1rTpylqjlq1JJtI961DVPD+o3sUO9vtEK&#10;ETZX5gF9PWoIrmxaeC1VSHmRnjcsQWA/kK8L8D6hq+rCfXozcb1do3a3YcIPuj5unoa9D0kSvJBq&#10;sEitZPbN5s0v7own+IIScEA+lJwnezH7ySdz0Oy0u+u1BjjJjZtokzhc+maqXelTMDEwiaQEjBkG&#10;fxHpXB2XiB9MuJpYb9r3T5rdmgR3MZc554J6g8cdaiuPG8cuswXGfMjggzIoOPLyBuDHufahQsw9&#10;q2dpDojLCzYVZGbCR5zuPsaoWttKLgtMoRQ5yCOuOv0pln4l02+ign024E4iVmhiC4QNj7uOpx60&#10;621mXVHaKNvJQoGWKQgMSRzwKb97QabbvY3o5rOFCyYKHoD29qmtZvtEoRVzk8AVmJpt/ZWkS30e&#10;PM/1b5zvHY1pWerXGkRSwxW0Fw6bWSMttkY/j1ArONF9TWU+U0RbSwxb5o2RexPeql0nzh4yVIqD&#10;TZr2US3F1ZqlxOxbaZAybs8A4+6avzSWMc1vDdSGGVyGaMspbZ3IxTdNMzVRPcjdYLyza2vo0mRh&#10;yrjINeafEf4bWbQPqej7o+P30GMqfVh6GvUdTks7ZmZ90cWf3bbOGB6En3qeNJhGFkhDKy5HGQRR&#10;GMoPQtTiz421bTnsbny4yADwT3HtXReGVnjt/kfpjOa9E+L/AIVTdJcW1oSXG5HQfnXh0Or3+nSS&#10;WrmYlThlONwrtinViKm7SsewW2oQw2mJmAYdGI6+1UpPFMazAJMBtPIHeqEvhvxRd+DLPW7dIZbK&#10;8hMnzsEeIDOQwP0zxXDWHhnxRqUu6G2mQ7PNRnBAdfVfWlTwzk9y6vO3aJ6YfEzY8kTBVPQk1u6X&#10;PqMdobpAkkbchg24Ae9eLXVprVq8a39s9uxG4KwwTz1A9K9C8M/2wmipdW9yQp4KK3K+zD0qKlFw&#10;MOSS1Z32m3dxcMqS+XuA69K0tmorzG0Qx25Ofeub0TTry7hF3eyBGIOQo6GtTS9Ue1uBaSBm2+o7&#10;Vl7N2uCtG1y8txdSSKlyse3OMqvIp2oaKLxNpZlXsKuRXtrcbmU8n7wxVq3uAWClTyeCaycirLqY&#10;+h6bLpFwm64bYTjaR61s63otrfRmRY/nPXHRqufaIBFslA+jDinQX9nu8mORSR/CD0qbu90U2rWP&#10;LvEHhr5S0Izjh4/UVwvju3s9M01FigaOVhn3/Ovoy90+1vE8zywHx94DrXIfEDwbBrunpHtCyJnG&#10;4cGtoVrNXM535XY+a9Pe6vJnVMEp824nHFd98PfEBt1mt5nCyL2Y8MKk0fwhJo2vy211bAv99Qwy&#10;rj0HtVPxNHpsc/2iC3EDqxJ28D6V1TnF7BpCKknqTeMr621C43Rw4YEHYOhNa3gu41CGWJo1/cNw&#10;4fjHtXDy6/pD3IaW1KsAQGVsHNdl8Pb7+0JpPPxLbj/VsXwwx9Kmp7sSqNpS0PSZNSKAQRsCPfk/&#10;hVizmmViMheuM9axLOwRSJI5nYA5AZs4NaEaEsCGb5eR7e9efJHQlYvwao0V00Mp6DIz6fWm3bRX&#10;FxFJDIynPID9ahEazMxDByBVa4tnQBlwPYVFjNwRviaQw7Eb5sYBFeQfE7SNZivGuGkaWE8hlOeP&#10;6V6dpd00Pyu/B7Hoav3Vlb38e2XbuIxz3opVOSV2KpTvqfOWl6VNcTBiGVv9vjNdfZ6DHc2xWK3Z&#10;3YcDPOa7bVtEtLNZAwITORhQcVk2lxZ6TerJK52t0Ir1Prfu3iZJpOzORbwRJKu9onthk/L3/Guy&#10;8EaOLKMx+Uu8H756mt9NUs7yJlj2v68cirFmyw4LYPPFctSvKa1BaPQkhhWOQqyFcd/WqutT4iZl&#10;Y8Veku/3owgZfTNOkit7hPnjIXH3WrHmbDmdrHP6ReXG/IVGycAk9a6GC6Rfmv5Baw4yZH6Vk39v&#10;aWVu91DtCpztPY+4HOK888ZeIoo9MeTXTM6zgiNraYFR6Ef4EZrWFPnM6tf2astzqNc+I2i6XdXE&#10;Gn7dX+VlSeCYARv6n1+leR69B4o8SL/bt4tzJn1UsAvbAP8AD7jivPrq6U3zyRJtjdySqHAPv9a6&#10;abxRdajNo+m2epX1jb2a7YxcOPLQ9+AeU5PHvXq0MMoapHLGLlZy1ZveHvtlppzRQsv2Y5yiTLE6&#10;N6r/AJIrrPDXhXVNN8jXL4vs1DiNHmGHHrwdpqDRNKv77W4Fn8JabdW6AC6l0eUw+YezjdlRn0GM&#10;1t39vZ6dPPNpXh/VJUjlDAzzIUgH8QaM8k9eQadZdDd3j8R1ekaRPIj7YUWN/wDUNaTcJ/ssnqKq&#10;S6N4it7sxK73Q8wKIpU29f4ayD4ghlvidOQW0ucqjR742XHJI7H361c03xH4ouLmbT7SSOW7nGY0&#10;Zd0UwHZW7MPeuNRd9id3sZrfC/Q9Q1uW8vtCu7VOfOG8ja/oQRkCt208HaXo2mMkV3O1h99FncmK&#10;NvQHtRqKXepWEc93rqw3GMMhYyDP91+4PHerGks0OkrFPqVpChlJRJ5d8LfgvX6HFb+1lawe1klb&#10;Y5L+zIxq1nqdhbT205JCzJcA2sg7OuOVb17V3Xh/Sb7WoRZeJJllurUmVRAnmrcKRwT0yPcdK5wP&#10;I3iW3htPItIZoWWQiItbBT/EuT/9fmtHQ7H+x5H/ALH8668mXcLpnZXgJ6jGcFT70pz0uVTmmjP8&#10;d6frXh+WLVbDw3DqehgksRIYpIG+qnkexFU/COsX+pebNbaathBMuVnnuC8WfYZ6fhXXtdaza2zt&#10;DBBeRzSAv5nPlnu309qNZWO30tDNJZJ32rbsoVu4GBip5oNaomKSu2RWg1y3jijeR5EkJJ8p8xkf&#10;nVfW9Hge2h1i0voHkV+mw/u3/wBo+lT2uraVpNon2qZHim5Z1XLJ7Y/h+tXbea7kgeOF4ZLOX5re&#10;TZg49Gx1pc0bDbXQx9WtNft47e8mtoLxMgukDrGrj19fzriPiZrNxqnhSWFZILZPNwtncvy56YT1&#10;NenxNPb27XFzbSngoZRIEX06NzXnnibwVqXiMRWUcnn20Zd0RJVWRTySctwPrThy85E0paHl/grR&#10;NV0nVA9/ot7IZ8AsuSij1JU1032jw/ceJH06TR7r7QMRqtxd7yhHePP9axbq78YrZ3celtqEtjZy&#10;GNpbeT5oiODnHUVgWWg69qWoLNHHdNIzfvLmbcAnP3mPau1RcmdUXztKK0O5voNY0vxVDJb6RhgB&#10;uE8bEOP9kg8MPrirl34guzM0ss1jc7JQuIzmaE91cYzj0NWWh8R6faWui6vqFlK5YKLhTuzn7o3j&#10;qKzYbW+TxKsOs6Db21sA0d3JaRFJGHZmPQ/hScU2Wk07Hd6RpM3iFSyGcX0Khogzgq5x0x/UVJcW&#10;Ou6eBcJZvO5O2RvP3FD9D2rOs7Cz0HU45or7UbnTNoZnJCmL3B9R710KSXF9JK9jqDXNvIm5WePY&#10;59vQnHpUSSLk77ENreQMyGaG3W6fCSrCwKkehx3+tX7az0t73dDamMjDKd2Tu/p9K4bUbXT7G+e+&#10;0q5uZBIvl3UEo5DZ9+hruPCl3MsQg0u2K3ToHMU8nEi4/hY8VDh1FCV0R6vpNtqEr3amQDb+8VV+&#10;YH6VgzaEyk+UWkQ/dPfPoRXcaXJfR3/lRshS4UgojKTn0z2Oe1VU1CBkubW5ARkcoruvU/3W461l&#10;KnfYmyR5wY5LR28/MfchhgitbTbhZ7YOpLIeuVIx+ddHeaPpl5YfaZ5JPOQjdB3K/U8GoDatDpzN&#10;plrc3NpLGQ7SRD5Md/b61jOm7FxikncoRqVJkRhg1Q1iZ/J3+bhQeSDxVuK3lnsjz+7BwWzjBrnZ&#10;7N4Z8+c3lE8gHIrmpxlezFLR6HTQR3108N3bTI8crAwojFGUn1jI5HvW8tktjay3+uWllHbx4Mcs&#10;uGkY91VfSqmoeLpIY5LfQ7WXy4sqJrtFWQr6gnJB9RXHXU3iXXIZ0GixSyoeZ5bpdpJ6fKen4CvS&#10;SvuYubujP8afEG0jv5ozK32Zl2xqAfkPqB0FYmp+Gbm/02z1QzRPDdgmPa24g+hHXNQat4YmtNTt&#10;7rxBcLbiEiQC0jBwRyPY/jUni34kX2qW726W+n2sC4AkitEjkfjHJH9BWygo6xInKSnboIP+Ee8M&#10;6a01o639/n5nkUkKT6A8Aj1zXD69rV5qVyZpnUZ6IP4fbNZerajNduPNneVRnhjnk0thp17eYW3U&#10;yu3ChASPxPatbW1Mr8qL+iW811L+70e4vVGWby9wyPXPQVFqdrJd3rWtlYur7SfLBy2B1Jr1fwNo&#10;8Xh3Q5NO8Sa+gaZTJFZ29xkJ6hhjOfaqDXvge0spBa2jDXtxUSMxcMD6A/drNVFzWFTas+5yuheG&#10;NWm0g2McNxHgGV9wIAHtx/KtXxj8P5LSCxuE/fzXCL/o7ZDMcZx7DHeuosvE2tW9iIruR7S2CD5S&#10;5+f6k8mt3T7661CxhuobRnsypKyyJjaO53fnxXO6klPY0pScHZo8c8MeE21/V1tZLG7trPdsaa0i&#10;Eghc9AxYg7fcc13+mfC3wvc6TNa6bd/aNXiTM0s8vloPz/pStrKob7+zjLaW5DKhjj3NL6/N/Spv&#10;DhVNIF5NFdSzyMdwY7V2H1HXPtV1asuhLqSjK6OG8SeEIPDkr2d7Yi4vIyGRo3LeYT0yB1HNc1Ho&#10;moW93Lf3lo1tHbZYBkK/NjgAGvoC9X+zIvtj3Fs7NEPkmUHyh1ACjnNeb/F7VRe2tvFI8pmGWOfl&#10;Bz6evpTp4jmdmdCtJnmUcMl9enYwjGdzueNor1n4c+F73T47nUre81CGNgp84qAjr34HX0qT4b6b&#10;YReEBqmuyxSpbqTHYeTsYf8AXQ4y3411t/qeoW/hma7iVLZCu1Q0eQ6EcBQBzSrTXwnKv30krFTw&#10;7rujPLNdXEN0JjN5fm7l/Pb2puj69E/iV4Y4JbiQgbHd9qxgHr/tE/pXFeDtQjvPESWc1szyM43C&#10;Rwgf0yB0rotTs7608XiSz0zd8jKMZZI+eAPU1zVIRi7GkYK8om3q0l1LDFql5dW8kKSsPJBw8a+/&#10;1qMeKYrKB7jTFXSowdwjwzSTD6rwB7Vn6tpSXN9NDK8cd1v+V2l2rGOP+WfXr3qxqVuNN0mK21KT&#10;7cyyA7F+RB6MAOefSs42tqXVhd2sOHin7bMkbQxRu3zM2eZPz5FYvxJ8S2X9mJHY2ccWfuxud5z3&#10;YtT/ABTBpt1beel09mkS79qxBd59Cev4VQ1HwXPd2VvqN5qEF4HA2Q2zcRH0Y100Ie9zXFTjyu9z&#10;y2G8urbWoNQbd5kcysfXbnn9M10XxM062j1iS508H7NKBJHkYJBGeai1nS49IuJ7e9kikuMEFI33&#10;bc9Paul1pW1r4daLq22NGjjazmPq8ZwP0rqqWUlI0p6VOV9TyoeZE5ZGKn2Nd18L9A1zxMNShsLL&#10;zrZYw0rAj5WA4J/Cqtj4dvriIyW9mZ0PQRjPB6V3nwavJ/AnxEt4bqBpTfIIpoFf5dpI6jpkZp1v&#10;hbRhNuHvJbHn1/oGpC5lt44yXhGWBOBj2q34StoY9RSGW5CttY7QmScDoD05r2b436RpVvqdw19H&#10;JCJfmjkiQfMp7GvJdKszY61bTpHG8KOG+YbjippyU4XOjFQjbmj1PUdOvILrRrfahTEoV4yp3RgD&#10;jA9T1rN8aXV28P2G2YC1DZSN3yzNjPA/gzW/pDWTSrGtxG6zqWUInGcdSe9INMtDdbG0yC6Esf71&#10;5pCVJ7Kqjq1ZqUeYVH4bmVZaSvijwu1rYwutxjcqOeMgc4968k8S6LeafOYngmQk7cFCOfQV9G+H&#10;7XTdBtpbrlbiVV8hJDv8vnl8DuK8/wBc0vVJ7iYwWzavBPI3My/6pyfvKSeKqlaLZtCSdOzOG8K6&#10;Vf654aGlhTC1jO4YkD5EOCDj866jU/DHh8eF/OjKPLaptdYBuyf7xYcflW74Q8KadeRX1u+oJJfR&#10;W4a4iiOSZFPRT3POMV0Njod5baVbxPYmys4U23ITEkjg937KT6dannVNtoxg7bHg/gH+2LfxUk+j&#10;RSvcbWHyrubbjtmvctL1DUH8LXE2uTyTXrRtzMocjPTj0ArI8VaJpdqba40SOWGRkbymxhnz/dHU&#10;VasfDWpf8IrLukWJZirbjlcJjnp/FWGIqRmkxOg/aqSMq3ttMFq4ut9y0zBx8oy7np17Z/KptS0X&#10;Ul8uTT9LkfcSGlSYMpH8SnHGB6VgT6fYaRf211J5t3pkaEDzmKMWzndit8+N4bdhY29oDA7+bbS+&#10;YQFbGMbRxWEoST7lVJSizbs7e+0u0aZESO1RdxeN9zAHtis7Q/8AhGLvXr6S4hkle8jjypUgxbfv&#10;BSPX3rRt7iW+0N45rt7aaZWLujAnPr/9ejSodF8Pi2vNjPLJ8oma45JPUkdDWKna/QIyXJo7MuTe&#10;GF0O+mPhu8ultrmMSynfk57IT/hVHxXo12ulKLoXAlKiUxeYGbGcfd+taNpq1xDfl1uPNt+TsAB2&#10;jHAA7Cs3UNYt9U8P6qj3Rs5U/wBSrLmSQj39BV0qictRxqXlY8w8U3auTO8vlNY7bZXKZ3+pA9RX&#10;NE3EhZpLh5ZJn+YlTuPvS3cktw6ww+ZKyzlxwTuJ75rX+zwaNYC8vWdtRuDmGNRjYndj7+lenoVJ&#10;O9jLgv49Ou41glJaP5n3xBvop7H+VaF5fNrmoJaSyCODaMsTnbxk5H9KTwVpS65rrZUyQxH98Afm&#10;5HH/ANc9qsTaelrfvBZRx3U17ceTAqtt2ngDr2yetZTURRW7K2laDda3fhrKC5ktBlElQbtuP73P&#10;Ga7jwJZw6DqyXjKqtGSsryZyvBHyjsc1u6Z4BbR7iKKG/ktZlhD3sUM3mFpR2AXsR61S8SWkml38&#10;d/dT+RGxKpLIfl47YHOT61yTk5aITd9jq1ht5LtZX/frcIPLjibaQf8AaPf8ax7PVbHTdaNvZ2zC&#10;JQRJLJMWVn9OehFZ2peKLfw/Hp8ixG4mlXc8aNtJ5+UZPrWjFozXPhxNa1SGBY5FLW9tDNiWOYt9&#10;0nv+Nc8YX3NFFzVmaOqzQ3VwmpX0vlW3C+WBuJYDjanQ/UmtHwz4gzp91LFCDeXCNCouGACx54AT&#10;t9a8/wBLu7PVNWhsLq9v7cQhmeOYF4vZhirvgy0M/iOZrrVz9ntwWdXySSDxgDnkdPStFTlEynFx&#10;1XQ6nW2jXS4tV1HUIYZIdqGOWYiRHB5xjr268YqG/FvfM+phRbaase/Mbf6x8ZAHf8aytTvLfXNR&#10;v7Q+RAsREkayOHdQBjDcdT6GobrxB/Zej6dc/Y1uBCzKqrHkErwAV98/hVTdrG8Y8+tzrLTXLp9I&#10;gm1pVS02FYlSMu654DuO+OOAOKzZrjWdN1m2v7bUTIrqssM0aBSV6YxjGfbH1rK0y88V+IBJFDpt&#10;vZLGrEXJYLGMjIj+vXnpWcLjxTppe6vNStbY6afLESqGUofvMD0P+TVLm5dETGCXoejabJcXHhLV&#10;BqNvsudOZ2iNwAXmWQ/eAXocmsLQtQuhYM2kxvYXcMJkllnXcZBnbuBHXnrmqXhuPdrrqs11Laar&#10;bGNpHYBQTyCec9fap/iLc6lDoMenWd0J0tUaEPv8oLF7d2yfWuRKUpHVFxUbCXV1qt1p3meH1F+Q&#10;XjuLxoVQLJj5uTwT04pnhPSbz+ydYvdZuJDJp8kS3I/1kpSQfeX+Hj0rA8BaX4l8VSXFtZ3yadaW&#10;MX2qVZPk3HO0DPTJ960rG6u9Da8tfs7XMdyNlxKzsGJz3xxn0zWsaTRzuu+x1Hhu8tINOEun2cQF&#10;1MbW3M3+sZDnk46AAdK6rVbJLfTo4YiCoix+PpXE6Q1hBYm5t7K6ntYpwdsDb3Z8cLtPIq5eeNlk&#10;05S2mzpdPlLSHymK7wernqPpimoO90KE2nexz+i6dMviWcz/ALy2uLeWOULxjjIJ9OQK6y285tES&#10;fz0Uou0Db1x6Hpis7SZZHsLq+vNOuppGLxBkXZEo4+6vfB69hWR4h1eezSDRrVpHnudvmEnIQ9iA&#10;K0q0+fUm9m2j1LwtqIWOJWAmjZBtjHLM/sKva5pNrqkEmo2U6tFINzImUww4I9ua8+07UBpupRKj&#10;PLcwRldgJDKxGCfpXdeGLq4YQxxReZBICxV2yZD3H+z9T1rzpUpQ1N6dSxjtqM+n6rbNAXfzkCzg&#10;j5WI7Ctya+imu7eSRmO4+WSvWPuDXP8AjEWdvuksZZJIlm85n6ZY9h6Cs3+1r+4s7XUImikjnnEb&#10;7cDynX2rlxMdmjZ76HomiKou40mmaUSM6s3TGfWriWi2k5MbmSIF8F+uCcgfTNcRZatIt2xMu0up&#10;KEjgspzk+hrtFuvOglPyYXbIB9R2P1rnVRrQUb3OP8daFHfzxXhAkns1RkcA5Eb8HHrtOOK0PCml&#10;fYbiHVN7Ml/GUudq4CTKvBPpnpXWzK1xFboHSPynDEeWGEiEfMpFZkdy9zql3Yx7VtwPMTy243L2&#10;/lXRN3gmW58xdhuLON7iKRXlhfa3I6A/Kc5/Ksewt47Xxa32NHggQmILtwURuQM98GtK+Uy2MFyo&#10;QtExWTtwRz+R5p63IjlhcbZjMwQsOADj/JrnhUcboUtR/imxjnkt3a2EjsGiDr1JHIH41zemXdvd&#10;3L2kjBZiXj+Z8mPA9fwru0t5LmLZK5HzjIUfrXl08EEHi3VbO0jZJFMgYqeWIxk130Zc6sTJO10a&#10;Ov6O93Jp915ylYoCsgByZgG7VxXw3trnR9d8U2kETM0V0LqOGQckg7TgdMYrt/Ds8F9DceXcO1ym&#10;0lGbJUAY6dqfMyaX8Q7O/uo91pJFtZgmPv8ABDDudwqptx0CL5onBeNvDv8AYnjT7bBIrR3v+kwF&#10;OAM4JX8DW14avpotdLfde4GSo7gjOfpW14j8oRfZ4oxJdW4lSGRv4FfPze9cnZw6hbwaRqyxlY48&#10;w3m7+AA7c/TvUOrzImpDmasegQzfuoblY8lPlmX+4yt0/I10l+scd+yOvl7otycdR1xXK2LXMM94&#10;Ey4ZQ4wMh2xzW/PeLdHT5rmTyYzGVJIyQcf4157qNt3LguhLewhry23AENCxyPT3rj9ab7K5kK4h&#10;HHHeuxtd0QDztv2k/lmuZ8TWInuJ7N5Cylm27epFbYablKwTgeNfEjUGWH/R3LncANvbPrXC3N6L&#10;u0Fm69xgqe/aun+J9jc6Wjqis8Wcq3auFt7954VkVRuX7rGvc9jaJ59dcsj03SZJo7JPtEew7QAM&#10;8YH8qqajrMlvua3ZFI6Z5B+tRaTffbNNSHDF+AeP1q3L4bWWNVVzuPI5H5VlC+zHFcysjKvfETbI&#10;5LlQpP8Aq9o/Wr+heJLl3EUkrMp+6D0A9qztd0WZrNbEkGS1cFB3CseR+B/nWp4a8OG3G0yRPIFL&#10;bTzj2FayjBxMnTkmdX9u81VhSTbMQGOe4qysk6BYWxnquOv41irDIZN5G5weCO1bFkYnljaTPmd+&#10;2a55LlRrG73L9qksseNwYdvWo7yFljZHBBAzjvUT+dZqJ1YxxnkH1qf7Yb3BlfcSnJ6n61dN3Zcm&#10;oqzPNPFU8m5lkGQOAa8o8RbftRaM5r2DxhGZZXjjwW6AY615pHob6hqlxazTC2WJDK7kZwNw4x+N&#10;es5pR1Ipxvscng7yDnPpUqLzzXUfEPw3aeHdXFpa3XnfIpZiepIB4/Oudlt5obeOdkYJJkKxHDY6&#10;1MZqSuaOPK7DNqkbgwyO1S2UXnSDOAM49qqbgzY25J9K1dIUB0+XO5iM+9E3ZBFXZ33wi09V8Tw3&#10;BVmMAL4I46V7PJqUTN86tyeGzmuJ8N6MtroCTswSWbARl7etbdl9qgsXZ1WQqOCRXIrz1MMZFxkk&#10;bV6CiREDPOQ2ORW3ZSPdaIP3gzEwkIHXB65+lcNBrF65bzrXEa/KrAYrqPCd2LqdYtroJAYiPXPQ&#10;/niole+pyRep1Gnsm5V3Dkd+jfUUzWPD9rfxboYhFcL90rxn2qjp6yRSlGBeRDtreWR12lWwepqV&#10;KUXodkHoeV6tpu66CSJ5dwjY6YOR3rBm+1W0/m3EPJyN+cgj1r07x54dbXUjnsp1tLgnEjFflI9f&#10;auFkubSzWTTNRhaaWFjGZAfl47iu6lU5kW42ZHZqJdN89uUaUrgnncBXP6nARqG4Jt57V09ssUOg&#10;2wh3C3kuZdpI5BwODWdrASQI6gHaMZFWtRNmKRtk2963vDV5Jaz/ALt+WUgg9MVitw26rlsdxwvB&#10;6Z9K6YHNM6FZ4zdxSSruQMCwH1r1/wAC61oi3SWsdxgMoxn+FjXh0e6Nc59jXceA9OW7UzqUMoJw&#10;pOCMd60kmzOJ7F4i1C2htWCN06g/Tmuf8PEwj5TJJFuzk87c8jHtXDatqd7cajKy3IkFtgPH/eB4&#10;yR7V2XhaZ5NPjEhAYxkbfQj0rwMwm+dRPawNNqm5M4/V2uI9Rnl8stEZSdwPGM9cVDEyuRgbSela&#10;l4yuWWReMnIrCvI2tZmaKXMTD/Vnqp9jWaloZt6k8vmM2HG3HpSx4UK2AM1CCbpA8e4sOCB3qwdO&#10;1J4FaOPzBxwFyB7D3rSC5hXKV6JpWEtqUdl/hJ61f0y3vJYGuPJzGvDYPQ/StTRLO2jaRdQheMbS&#10;Cz4UD6E964zxP4+tE1CO1tTJBZ26sgSNfncg9Ce+fWtvZ6GVSuoaLc6a4khsYWbUJXQAAiJf9Y4P&#10;dR3/ABq1HDoTQRyW9y7S3UXmQRSYEi4+9uHrXid9r2v654pTVdJhumMUQScxkmPjoD25FZl/408X&#10;aTcyRqRCWcuWaJTLGp6qG6gGqVCVtDH2tR6nqfjvwta63Abe4nlQgZjaJ/lB9/WvHPHPwxutD0n+&#10;0rG+a9YMqvGsZV8k9vWvQvhh41fXdRk03UBIHI3RPLjO3+7kdTXe6to32yCW0uIHaOQbcDIbPYj3&#10;qYynSlY2i7r3kfOXg/xbp3hTwvexwWpuNVuLgeakyEKqL754ORjpmsWXx5fTSTMsrW8WDshQ/u1B&#10;PIAqb4veF7rw/rb+YwnidcpIOHP+8P73v3rz5WViAFYGvRjCM1c5Zw95nR6j4u1W/mE32+YSLnb/&#10;ALP0rsYNRng+HoNogLzsRM8pGWlwcsPVQP1rh/DnhTXdWUXWnaVd3EAziSOMkGvZb34dDR/CWh29&#10;xqhe7vGZpIfLEiRFiACcHIODzmiVOBqsO1G5D8BtI1bVLe7uY5JDZWUJeXYwIXr+K8/nXrHhXRtN&#10;0G3g/tbUIra5uovtUUjtvLHOFjIwSuD+dZ/gHw4vw98PNBb60skGpMxlSOHa0u3qhPPy9vXmn3uh&#10;+IvEE9rc2umWuixXqFpnYkbIx0G7qTXLUSb900nO3uxOtu/E2g6dDBcamZrm4MuAu3akTY5Uf7J9&#10;a565vJDqVxdaZtNoIi6Qq5k3L14zyNvSreh+G9B1iZ9POvRXXklneN3IjHHQA8k8c9jWlPbvst2h&#10;k06O4hQxw+RFsDID97PXPrWco6WMuVdXc4uy1rWNbR9Jj863SOUFrpU+ZcnIBx1PaugSxk01v7Wk&#10;33GoQDbiYEJtPc1sXF7FapNDBYyR3MoV3liA2Ejr7k/WrunatdadDPcO4SGYK6QzqD55HLHd2HpU&#10;8sb6EppbIoQ6o1xpjPJGRAuVQO4ZUAPP4ela9hqF99kNgLhJDIgaEKuCv97OO2KxL3UNN0vVI5ZY&#10;UWG8UNHFIuwBicjI75/KrXheVptSmm06Mw3KsBAyAkKncHtznGKlKzHeL0NO21TS5rl7HV9kb4zm&#10;OLdnsMk8CuZ8Q+HtHt7oLZ6Ro2ozGYfv5E4jBGWjYjkiukuJl0u9/wBIjEcUgO0BQzl2647dau2X&#10;2eWSVdSuLYmGLdtSAMyD1OP1q4MPaWW5ymmTQ3t15vlxJFygixuiKjg4zxWj/aaW8wmtbW2lKvtw&#10;6bFQAfdAHQVHqy6LdqLaz1N7ZkkSS3/d4R2B5X6f1rWtk06RdurR+XcRSCKTB5OejBfSovZ6Mnni&#10;9TD1jRbDW9Njutas7S4lmBaQxjDxoD8oz2HtVG88N2t1GfsEGwqv3ETCsBW9pfk6fZSTLLNNFJMy&#10;q2MYYHhRViIw+VKn2mWLzyIz8nPuTT5m92Upv5HmllfiwvZLeCKS4QcSEjBjP+FNupFmu/tKxlGz&#10;yDXqknh+zntpZLeSJZ1X5pGARSB/Oueu/BkjKJntzMbjndFIFKAjrg9qduxfuvqcn5kkcPn2rKJF&#10;/hIyD9avafrsTWzG7AhkToP730qvrvhjVtFvY47cyXEUygq68EH3HpUsmntJam3uYFWb+IEc59s1&#10;EqfcpK+qGHUJ7+cLCDImMk47fWt7TLaKRdzKVYVR0i1+xxBFUHj0xitzTYbu6BkgtpGVCFdscA1m&#10;42+EIxsaFozxx7OvPGamn/eRFeQaqZuoZCJICGU8qe9TRXlpeOrQuquThoi3zRnp81Zqm2ErGfqW&#10;k219FmQbZFBCsOory3xn8O7qRXurcmZB95MHI9/evaTbb7prdWDNH99l5VR7mqV9cQWs5t2mDk5x&#10;s5DAdeauPNEh8nU+MvE0aWGotbmEo69QwrpPhfqbRXj/ADhQi8g9D9a9p+IXwz0zxVEbizX7Ne4L&#10;A/wvXl8Hw517QtQElwiG2OMyQvk/iK7lUjOFgoxlGR31neyMRNA2R/Euc1o29+TkTKy9c8dBXJ6V&#10;NFb6nHDvcKeDxxXcNBC+1tmRjg5rgqJI6UVGhkkZZra4HHKnPX61PZ6mLkm3mUbl4JUdSPelMMNk&#10;4jDOyHkE9qPsRaUlUyuc/L6VCV0CjqRwOVucbvlBO0dRiuhtmQxDc3IGfpWJDpDrIWVvXjpU8pFr&#10;FlpANuM1n7O7K2Wo7xNMDpsoRskDrXma3hkcxzAui9CK9F0+CPVIpWEiwpnaCzfKx9M1D/wr+wS3&#10;lubvWIrQFvlQruKnuWA5xXbRoNLU4pqKleTOW0jUo4pMJGM98DnFb39otNKqiNkFaEmheGLe1U2N&#10;rd3N4owWt7nMbYPJXI6H35rYutG0WbSUGnmVdVUr+6L4AH+171pOinsJzg+pzL3QilVmmdUHXmuo&#10;0uE31sWjYEhc7i2AR9a4zxParaKP7RdbeXlgrjqO5GKIvEsFt4a+y6HqcEzXBAdXjJZT6e49+Kzh&#10;h2yfaLW250Wv6LqU2iTy6ckdzKW8rywfmLH2714XdfC/WdZ1K6tbRVW5t18yeKWYgAnjI3cZ9q96&#10;8ExxtNG1zDPpcsIDSF3Zg7f3kXPANdHd3djb3pvtMaR5pBtuJHhUq6ejKeo9xXZRlCktiZcqleR8&#10;mp8L9ZtY3m1BVtreNtr3BUtHGf8Aaxzj867jR/A+h6d4LXUdc+z3bCYMwtJASy54IYjj6d69h8Sz&#10;RTWUeoXCiGxyQz+VuAZT0xnA/GuT1y9sdc0qazsfDl41tEgZ57ay2xiQdHIQ8g1q8U5aRD2r5Wor&#10;Uu6AF0TTba20rULbUNLmIPmI3zqh5AYAc46deKx/FfhzVtT1jNtNBFCQdssbrnd3U/hXO2OoalB5&#10;lrbwyyyMARCqEeWf7+R7+1aNwPEuoWMhvlFrcRMPMcQbC4xw3HWufmlzXZlLmb5h9pYXXhW//dTw&#10;vaSKfMF0ymSM9wu3qD6Gr2l+IdF04ahH50eZdoXHyhPfb1BzWNY2NpLa3OoWN1IskCATLNEhIOeS&#10;oJ5B9ccVz+oae2r3cqW9vYyLbr5yyg7HZR1G71os5PcOaUnY7XTLnVZtQlnsdMtbqUR+Y0kNtuaV&#10;Ae4H3vxGa0JtE0G80xtYm060MkpzJFHI0LRP/dZD/PHFef2WqTXkkNt4W+2RX8AL8TEyxr/EVIwW&#10;/Lp2rXSbW7xvtGpa017crlX+0N+9A9m6n8aiV4oqz5bIxfFWh30MAuodQljiP+sslY/IB1wRwQR3&#10;FHws1iGBJmttS1GCeNzHFF5o8uZf7pycg+xH41leJria2snnjvJJTzmPeR8vtxg/nXnMOorp2sxa&#10;pDDFvVt2Op/DNawTlDUmndPU+nbW/k1yExaVdrbXcfzSwXURXgdeO5qiLzxBHqLsy2rWOz5ijvkD&#10;uSoBry2HxtZ3GpLPd6oljFMm5Johvfd/dZexrtj4wtm0uzjt9QFpsKkX1qpZ8nuR1Hv2rHkcd0ac&#10;i3RJq+qaRY6msMOoR2czpujZnIYn2YqVI9jVvw618zb21QF5W+62Gjb3UrwM1Q1BbjXrg28im9i2&#10;5SWa32h/Uq/TPtUVj4cv9OgGleXd6aZ8yR6hIC0A9FynerVO63Lpwsm2XtdvpLPUx/acMwWNwTBu&#10;B870x7e4q7Jrwur759OW0YgKkUZyACOjNXP3tjq8muJcG6bUW8tleEKZVBA5AXHy59fWm+C7bR76&#10;4vFv5rfT7tJCTCJ/nPuVPf1xRKlpoCgpHL/Ey+stL11LdLeW1keMAx2NwUKt/tKeDmr3haXxvql4&#10;umbJLK2eLcsNyPI85QOofvUOv6f4Ym8Sztr+oS3ccTDy7jT5Y2YAdAQSMfjVyHxokWtWlhqV9e3U&#10;UcXlacZbZX+X+47ZAwfbNdULKNh0FFR13Luq6tp9r4YnsriwZL61J8wIRIZD/tH+HFQ6H49t9TsL&#10;eLVIPLjXCRxjLkN6g9ax9ek8P6lNNGbmTR71m8oJszHK3YBh/WrPhmyk8Kad/al4GikMm1IJLUye&#10;b6FHHCn2rSMY7scHK7cjvG1OG5sXt7bTbuK8LBlEDj96B7NjcPY81saBrwsRKi2iQ+VGS0USAvE3&#10;rtPH4Vy1r40i1G2u9Mja9uLuOPzpLK5jMbbO4Epww/Cq+pazb6S9vcTQSWtq6AELuYD2Y9/rWbRo&#10;5WTO2jh0/WbQarrmjWsK3A2/aSBEkwHTPPDUaZo3h23ErR3c0MUgyixSeZGp9sHI/CvPH8e6KbGe&#10;zs9fu4omBL2JtllWRvUb+B9RV3w14s0f+zo7fZHZX5BDLJAXSRfqOAfrTd2iYz10O3itJrdC0F41&#10;wC255CDg+jcd6y5fEeralFfRrawnyiEaSI8vj+8D0PFYw17UdIuHnsLNBZuOGclos98L1z7VrwyX&#10;FpatrF5Y2VxaXaEFrVcBgeoIHRvY1Nu5Su9WP0vVNW1CX7O23T2SIgCdWZZG9MjofQc1q+Hbe8uL&#10;IxXGoRXRim/fpxGUH+6PX8KyvD1poupiW3F7FeRRKXiYysr27norr+maz4NYv7a82QQ2ktzbMftS&#10;vKBNJHnGOcb/AKCh26D50rR7m3dG3hlms7ST9477trrlFPpkf1qHXdNhuNLjEM8EMiqPMVm498UT&#10;z6TsLXEn2aWdt0UlqxGFPY55zVK3ESweSsryNztlJBYe7Go9nrcnRqxDrXiPRLCGG0ngsJLvePMV&#10;0O7OO3OcEVAmreDW/wCJhG13bJAoZrb7DKm855AkIxj3FS/8IvDYSPa6TZWkk14D5k8kG6UDHQF+&#10;Qa4zWfEk+l6XJp+oPJqxtv3VvE+Qluc/3h94exoVPmOdQ7bFL4oeOLbXmWLT9Nms7ROAWPLn1NeY&#10;y5mkb5izdl7V0mns2taqkWosIxMThjwo4zj+lZ+qWC2M0kMKbD3DDn610waXulyvJadDAa3O7bIS&#10;uOuBWz4avta02Zv7IkuEVx88QG5ZR7r3qtpGmX2satFp9nE8sjHkKM7R3JrurrSNR8HanNb6LePf&#10;XDR4DoinaCOeKcmtjCS5tDX8FeE01m0vNc8Z6heWKxyDy4oh8z98FR90fjXY6JrHhFdRW20Pw1YT&#10;3yDKXV1Dl0I9s814vd6lqtsS19eyB5PvwpIRnHqBxWn4R07UdQhlvG1ZNPiUcRq+JJx6LjmuWcZa&#10;62Jakla+p65qMGn6/euLjT5NS1BcZiDKqxn6Djb+tVbux8R2cTxrpdpBHHGQIUUrG3Pt1PsK57Rt&#10;W03Tb2L7HayrqBXbLdSTKFA74PUn612mm6hp8emx3l9fyghiiKH3Ozeq44rlbktGaKbUrSRxMtne&#10;abLawzwRMly2d4tnVEJ69SDwfwqtqFp4hvNQOnQ7oHB3jKkgH2HTpXceI9VVdNeO1WS8uFBZpXIb&#10;5fTHUEcVw+ma9cXN7Nca4s2Y49tuzSZEZPRQB7961Uk1exU43XNY25beaHw+80ozJCmJWY7mLD3r&#10;zWe9uNY1uPzLq0t2XEbvPEdijuTXZ+GYNSumnsZ4ZTb3mWMjNkIewP1ridW0u7sdUnguLW5lY/Kq&#10;pESHx606K1Zuot0Wo7o9M0m5h8l9IS8tZhtESbbYu8nHXPcfWp7p7rT9Kgt5hl2Lx5LBkU/0+lee&#10;ado3jEWZvtM1Ca0gWLLSQ5DMhPIAAyfevVtGs7P+xrKCUvPIVP8ApLLsG4jsh71hWg4u9zGhF05J&#10;M8ztbTwvaeJrW81HUJJriSYbba0t3LI3rnptFekw6ZYRajHdyeKLZ/MGIbeFznGeGJ/pxXnvjHQV&#10;XUPtGm295PcxT7mlQHA59e/0pfBJtdL8bXC6u4tkllXyE27mlYnkY7VdVc0eZMurCUW59DtNT1O8&#10;sfiEmJYX0/zMXBljEocHGAOODntXd6zotpd3onsrSOyl+WRmljyrDGAQO30rnfFVxHfXzfYdMhDW&#10;u1pBG6oQDj5iOrj+VWbuK3vnnb7TLNtULtWY43D19MVyua5U0aN/vOZPdHMeJdNvrR3itFjknkbc&#10;ryRr5ap/tFuFPt1rkvETa54ZkWSa8W4DIJF8k4jyf4ScdPavZILO5Onr9jneVsBirLwjevPX6157&#10;4+0e6livmvLndAh3Js+YsfQDqfrXXhsSp6M0UFLdHDx6E3iwTXdijNdjDmFFwMdz+FdN8L/CWo39&#10;lqHhrVJBbWdxKs9sAcvvHDbc8CovhzNeeHBLcQ6ZNbpL0mmLMzE9sdMV3Xh+1uIfEltrnkSKkrfO&#10;hBJ3d/oKuvX5dCFGTWq1Wx5f8UvCt14McR2+pTTxEZDBsYPpx3riIdW1C91KCS4lO/Plls8njjJr&#10;6U+Kmk6PdahNNqEctyiIJzBnA2kdc14F4gt7fUNSDeG9NECRHc8xzgsD90A1tQrxrU9TfFUU0nHq&#10;ew+KvtHin4S6Pq+Ig8EPky7CWbcnDZJ7/wCNeQpqF2ZFsZ5SihgIzjIHtmvUPBGmeKl8NRGKzluL&#10;F74zQQbfmmEgxI232NUU8AajpesX9zcLbwKkg8mechiR3AXnn3rKjJQumZRi5UFF7on8N7v7Lth5&#10;0ihGJKOmZAvdjt6A1a8SazNJYLZnzyjttZ7dQrvjoqk9ue3Nd/p2k250D7BHKG8yELNJwHdiOMnr&#10;+Fc74o8M6n/whO1B5NzayBjsxkkdGz2rkp106li6VNOJzxtby30EXkF0++P5ZFPWPHVTn2pukaLq&#10;er2L3AuLiW2dckBCokH95T7Vv/DzRriLQ7uz1O8uGvZW3RHGWJPJyTwOKoy2Or2nig6bEboWZify&#10;3s3VGkY8lWJ4I+nNb/WFdoz9nLk80dJoN7b+H7PTdOsY7OWJZlRpkjxKrP3cdj/Oux8O6db62t5M&#10;QVNu7JIkhI3Op9O9cJpCw3ECaZGh+1LteLbg5cHOGPf0Fd3bPcaXqiXTStFFPhplaMj5m6oe3Hau&#10;CpUcpBCFlpuGp+G7G+ayl+wRwS2/zRTjIDMe/p+FOtNNmufDl3ZyQBTFuVVx98E9veu0vWj/ALIV&#10;Y2X7PtMgwON1Y+g/6RfvdFnEz4VwOBwOGqOduJ0NqykfPPivw8smttp8jPA0RH2ZHOUYNx8x9R/W&#10;ub13wvHaaTp+oKSx8zZJEh5MgPJwe386+mPFGi2G6LfbxSyO+5WdeevJz6Vm+JNAt9YtRCbeOGFW&#10;3IQo+U8dPyrpjiHZFS5HLU8R1XTdTtdPtprO6+1S8brYDoPSpPENnqsllsMMkDMQyI8Z6Y9a799H&#10;XT9XhZVRrcsYmI/1gxyXA9gP1rqYoYb26RreWQoycO33m989BWTqpPVHPpGSVj550W91jT7mV7mO&#10;dJbjCLHKpQf7xz2xT/HGqSwy21vZwTRkIJJWl+UOx9FH8GO5rU/aDj1ZvFcKyvtRYxsG/OAO+R3r&#10;J8N6Tret3+kDXHgmtp45PJVsB9qDOGI5J4OAa7VCNlNDlS9nLbRmMmqaXDEn2a33Slj5mEPA/uoO&#10;xz1P5Vk3N5Lqmrz6xrMDQwupWOOIYWPH3Rg9Ksay9vqHiMjSbc2cSuVWEylnYD19uOlYd7Ld3l88&#10;bR52sW2Knf6fyFdMUTJNHZyRrN4dtl0y+u4Vkfy7huFVlxlVyOT3rR0Xwm+pnTLxdUtILViJFaQE&#10;MvPIx+HBPWoLCz0TQfDKtNfJeeIbyPcYosFbSP8AhBI6ufQdKj8LazfLFLZ+St27bi42fN9M1zVL&#10;2dhNvk0PVYb+Bb1ksoopLo5DrbHdvUDhyfX2rm/FPh++1rUIp7O7j81Y8sZzlP8Adz0Bqx4diM0q&#10;NZxG181SfNUEkNjkZ9+lXY7hvsgg1JVSc5ItokyNo55P96uKN4u44JpXscl4y0Ky0LU7O5ufs+pS&#10;3EaNsMpLQnvgDp7Z6102l3lxN4YhLW6W1s07RMjsMhV5BJ9z/OptWi0nULK3uCY4SkgaRIQBJwej&#10;7hk9sV0ehabpdx4VkWaNriF5HctLIHXcR0PsMVrOcdLmnOro8+8LR6Wms3F+80FuLn90IkjaTame&#10;QD2c9c9OgrQ13RPApnmvrfxB4n0i1iYBYjo5LMD1JO/9TXWeHPCel6pc/atP1SzEsQaa3JjZ1yP4&#10;FGMZ+tbfh6LRbPUgskVpHcXkT5Eyb8uOqjPBrSNbl1F7VXep5rolh4Xs7gHS77WrmVzsSe5VDFLI&#10;ec56kD+dY14bq503VNLjvJbtIJ1uAEAjLIfvFSenOa7TxfYxWFs+p2A2NOUDWwiJWONScMMdCcmu&#10;W8PWt7Brk8Nwv2jT7tmhVinCsV3YXHXp3q5e+rmy0jeJZ+HermQXFtqFiGhkIjLtckugOQCR0I/C&#10;szxys9k0OlTWq2f2RCrBZPM+0Z5Az0UAemea6cWll4WWPW7LUrF5MjdbysrFx3Ru2cdutWfFa6Dr&#10;aWEyWX2jzY/OQbWXJJ5BI9OlCqculjnUPeabOcs9SXVPB41CFFGraVIiv5Z5C5HzNjqMV2viXSbK&#10;8iSSYzOJMXSLHglwRnB3cYBzx1qp4M0+30nWdsel6TdvqK7LuOeV1a2h6hVCnBJHPzdBzXQeKLeK&#10;+0BTaQRQpYs0Mcfm7029VYsexFc7ShUumaUUtmeVJ4nsdPstR+1W0L38xCm7N1tkiQNhVWL+JvWt&#10;Vp4nLxreRvsthKJN+1kYEZcE8FjjGPStzVNM8Kz+Gnm0ixjsNZnUfaPs4EmxQeoL5we/HPao/h9o&#10;Okyo0GuahZ5hm8x5SnkllPQE9zxXa4JpNHPN9VsY3hrUZGviJPPnR/mWOPPT0GOtal7r7Irw26yA&#10;207RRESA75HXK5/Ac9ar3w0GfVr+6ZzcKAY41WNwIlB6qVwCfpU81rarpVx9hjiRi8UhlZd2F5yR&#10;/tY/nXLOcOblRavfluPupLPV/DmnXk90N0okguZoXbeki8ldoPAIx9RWZoUd5beItP8AKmEMBlHn&#10;2pIImiJ4x79+fSpfBzaXNo8vh8ykysJPLMsRWVZOSDv6MCOAeoq54I0dbyPTLySSeOW2Ajbe5LSb&#10;SQu76VrD3UxK7jZm9cq8Ou3uoWcbnTrk7oJZOMsOCm4Va8N3890GvIy0aRyHcecrjtgdu1bPinR7&#10;fyNDljcSBZVM1xaS5V3VsjcnTP154pkscxvHtYW3QXTFy6RBCSD90L6e9TUlGULMv2bvc3NW0y3v&#10;9FmfzEQT4e3PueSM/pXm9strbXl3prO8AnjLQs3AjkHqK9D0d/tunNpkuWe2dlIUcrkcEA9uleSf&#10;EKd5LiSSVY99uVjkeNuZMfx+2a8lrmujqjJuOp04ufsywwsRthYElm7ev411Oj6g0wkto2j5jYIG&#10;5yByM+1eVy60lxGWTDqYBHIWbk46MffHYU7T9Zmnuo5LXLoEVWG7G8jrx71xui7j5tLntvhjWFub&#10;N7eRs/vAsrZ4Hbg0arcpY+JGjk2RrtLMEXBK9D+PfNea6N4iKS3cbEBGlVvKAGEB7g+xrpdZ1vL2&#10;M9wytOf3bnOdi4xk0o82sXsCaZ0OnSrf/aoY9yyoCApPXB4/HFGj6hBIWtoZMTNgpu5yR1rnvBrG&#10;a+guPPaMsHZs8fOuQB+Ix+dWbLUILZJrqFPJlRiVdk+8xPzJ9B2rCasWlzI9SsJPmbyeCwGQw7+1&#10;ct4ghsE8XRyfZlLXUEjNchseXheR61Ys/EMQubWOMlmcYlZhgZI7e9XdWt4GkW4EYYlSAufUYIrT&#10;D1rSDbQ8q8IXk6eLxZWtuxguDKrSbCvI6HHXArp52vZtSisvJXzPPjRd3Pyk/MTn6VYMNmfEOiy+&#10;TJbzJK9sVBOc4wM+x9TWxqelyrrB+zy4E4jU56hVPT2Nd1WopyuiUktjItHhv9cka9c/uneGRGXa&#10;Q275T9B/KpbrSXt7a+06UgR3B+Vtu5UB/un6/wA6ikEv/CVlGjEEVzCVkkY5ZJ/4SfYgVZlvgLBr&#10;e4YlwQFbPHHr+VctTRlK4uh3C/YIVk+/AvlBh03KOakn23Gih2Qn7M5wF9ainjW3vQ6qPIuFFxGQ&#10;eN3daLcurXcZcKswyB7Vwyvz2GlZm9psP2qwtpo2JUE+Zu+mfzqhr1vJb63BfW6qqg5IK53cUeGr&#10;kx2EqyyHy43VumMZ4ravxG0mWwyBSVJranPl1G9dDzP4s6PY+IvCkl0u2K4jk/eJGvDZ649BXy1f&#10;Qrpd8Y13KN3KMMHHavtySwt7yxDSQqoXLN9O4rzfxt8N/DGpXyX91JLE8koESxkfP7c9cV7uFxkZ&#10;LlkYVqXNHVnj3g6bUDbteRiM26sA8X8RFbGo67NZMVQO8Un8JXJX/CuxHwxj0Nr69tdRAs2hZpYp&#10;Ocd+CPpwKy5dBkufC0skEB3wuJ/LYfvmVhjH09q25ouXkc31e0dzmrjVDqGoxXQYHnZIcY7YJqzp&#10;d5fIWuS+9ImKM+PwrPs9H1C2vmk+yzfZbtDGGK8JIORn8eK3rbS5Lbwtd3OyfayK8ikfNDIOCCPq&#10;Kidk9Bqm76l7SrwTXMwGcngDHQ98Vdtrhxdwnbkb89e1Y3hyNnnt54eDIiuxK9T0PFdZPb2+m/Yp&#10;ItSjhfe6u88RCHjO3uPzrOT1sVCD6mdda3a7DBdgLbtl1f8A55n1/wAapW83lXrxRzpJE8YnjkVv&#10;lZO5H0NbLabHqHmaa0IikKGWO9tdk1scHJUg8qSPwp0FhfT6JqUeq3K6jpGAllLFbJDNaE9QQoHp&#10;yDwa0iuRaCcObqc34nheTTZr5YUL2YDA+u88U+10Cwttfv7y4QPawOjTsydQwDbfpniusk0pG0W2&#10;024UTzII908f/LdFIYZH96qnjeKazuNTtJopMahNE6tGRygHJPp7V01G5LQcPdPJfjTpzt4xuZlS&#10;MRPaxzQKnAy3b/PpXJeNAIba20qOFT9hgQST7jncw3EAdO/6V7Z4l8O299fW8M32kzfZCqxkKVZV&#10;cd/XnP0rxn4k7l1eeKNSyPMXLjocDCge2BmnRk7qJrJcy5jlLUSby0QO5V6+1dX4FsTqGo2aybQh&#10;fLhu5qDwsLeXQ9UsZ93nDZPAoxyM4cf1rqvAsdnBq9su1kTcB6nPvWlefutE0YrmR6f4hhex0rTl&#10;tgCq5zg5/Smwfa7qEbCQgHykDirMsrX80907I1vbr5cSADGT94jHUdPyrU0e9s44lt49hQDnjp+N&#10;clGdlYwxij7S7Eit1bTD5yfcGSpHSsy6uVtLm1khkMUkYBIBwCc5FdLezhLF5Vi8wkEADqa8sjub&#10;3UdckEtvJGIX24kQqfwFbqPNqc8V0SPZPtSpd/aNu5ZwJOO2Rk1tW8sNzDujbnGPpXM6bG13oFnc&#10;NxJEWhcfqDWvb2brbCSFjHIOSOu8+9Zct2dSp2WhctbhUu1hcHd/CD0P0Ncv4u8KwLJJqaOoiI/e&#10;qV+77+9dZp0vTzduT1HpV2WK3u7eSGTBR1KkUKTiyo6HlF/DbDwlBGuCBczOGB6YUVxejXFxcT3M&#10;UkjSRYwFwDtPUH6V6XqOk29tpptgyi2TzmznpnGRXlHhYXVv4tuFbItyrq0LDkfLkEe1ddKommZ1&#10;YN7FubGcfnSQ+YkoZSR+FWJ7eSRpiuMxjcfpT4lDqN2ciu2EtDnki3HO8iAMOcV1/h3WnsbFtsah&#10;kjbaw4JJrjYU2gNn8K1J7gw6VMwTgLyc9Ca26amHLrZEnhi4uLibU9U3/u1kEbI38ZJ5I9CP1r2X&#10;Q5redLWVTtlZQrcfKe34V4j4LS4TQ9SjmULFLPGW804U+6n2FexeGZB9qRF9jg8qw7H618vjpXqn&#10;0uGhajYxbyKSO/mhjKSKkjA46daiXTBqFwilWC5+YhscVV1Odk1S82n5nlY/Tms6fxJJpiM0kjpt&#10;wMAcyewrSEXpoeXOVm2dDq8WnwafcX9jqlskkWY2WJfmjGMbuepp3g/W7y305tPt/PmLfOJvK+Uj&#10;1+tc83xA0PUrG5nj0+1tJkfy2hZACwPet77fPBbw3FitreBoiwSJ9phwvIyO/bBrqSOZzvuXblJr&#10;zw8+lTwJPJK5kkZu4JyFBNeO+Jfhfr0uq/aNNuJLp5ZSsS2+Rtz/AHs9BXbWHi7+1ETQbadLKZY2&#10;nM8yMRE65+TI9qt6iNSuNIbUNI1OFbmEFpy77TI5Hy7B3x1raE+VgpOL2Oc+FXgbWPCOu3R1LUJD&#10;aTLsubUOAXYcgke3qPWrniTwfZ3Mk80kJij1AklzzsA4Ax7Vz2hajr2m7ru91BbqZyZ5ork7ZEPu&#10;PQ16RpPj/RL7T45rcz3eoSwYW1tYMbCR820EcnHel7SXNqXztu9vuOC+HXw+/sfxH9oupUnZQ/kx&#10;wv8Afx93nvnrx0rtG1S8Ovy2ab2sbeYbFLfvOByGP1qCCS/82Ocq1tYwt5oWOPMz7h8v0H0qtps2&#10;rPcxXWnyW0SoW83aqmSN85w2ep9aib52Oc+Z6nO/Hjwre+KrvRpra1dLu9vPskbnGzBU7V46cjvX&#10;kE3wp1iz0K/1C7ieG4sp9htGhJkYZwSD0r6F0K81STVkbxBJPJbmQsk52qm7aTtAHRhWj9o026gF&#10;1DrBuC0yrGiENuXnd5vofTFdEKzjGyHGaS2PNfg3o+vabph/su3e+0+3uHQSmRYlGQCQQecgk16T&#10;rusBLyfTGsNGliEPnNc2coLdBvUjs3fFZ4DznfotjbvpvnYuoVkw0T/89eOex68Vc0hLUXk5W1tr&#10;q5RvMnjeIALnjch75HasJScncc5cw7TrrTdUN4mlvJdagzJJFbhfljQL0Hbn+dZWmyeNb3UZn1bT&#10;fsdo6tFHMGMskZA6qg7Y71a8Uw3cWi20llZ3Btbm5Uxy28aoygtjGR/d9DyKZc6nrVrJcaffRxnR&#10;o5D5UlrcgXLD157eoNbQStqYtJMm1K401YtMj1rTfs6zqqtPEhjkkcdCe+T+Vda/9npp1lZ2cMNw&#10;wkAbKgOE9j3NeM+P/GUcDppenaQ7sWRUnF2ZmUHngHgk+3oa3PBXjCx0TREk1q80+TUreQtE81yV&#10;kA/u46N9DyKzmmnclT03PQZYtOtRJLsaadS48uOUHAx0NYyeKL6whkhWwjvA/wAmVkGQD1wh6+lc&#10;vD4sttcvEubUeTBdMcgIURyOpX+9RfOtrrena01z5MP+reOIgsgPfB75rJSvKwrt/EdhcX+m+J9L&#10;s4tTWaN2Pyh4/lBT7oJxx7etTS2N1YzbdNllZLhNsm35GC9h7VjXV3banpkzEGeVwJFktTvIUHhs&#10;A4UnvnkVAviYpcQ6bb3Eq3kqhkZ4z0X+Ik/lzUzqaWKvpoXp9Z1e1tb3RbiVC8eGtHCnBOM8t7c1&#10;RsNQhEq30V3G9xLb/wCkwhcHcONzEcEHrWrbvDfW9xZ6pcQ3sUa7pBD1fjPHqRzXm/i3w9HptnaX&#10;vhmaa8kUqDmQjO5uFbHBGD0p0lzPRi5EzoNfsbG31OwltTFd7WxqESz8Ih6bGHb681ctbme2uxJF&#10;ZC7LlnVJnMcrHGB8xPTb+HFeZ+Ibjxzpyour2RtxO3+jyqoSUFTjAI64962vFGm61pen6Rf396IU&#10;2B3eXdkOW7gfw9/rVVKTsWoTW53nh/Xo44DIbOV4oXzskfhN2e/f6itUah9l1ETLJEI3UeVF975j&#10;0zWBBNZGzs7qSOOQxxtG8atkHd1cH8iM+tJN9nurmFtNtbmO6gYh43cMm0ciUHvWNlsgkkzpbPW5&#10;7trjSb662TwswRn+VIm65YD2rQ1WeP7FbT3UiuvlszgNhT/dwf6Vwv8Awl1q2uzwyQwzWcgDySFc&#10;OGHB+oNbd3JZPo6wNfiaKRz5cUZBI7jPf8qb0diHsdRoM32q1S4htvLgUYZ2fDH0+U84960dXSw2&#10;ST3FnD9qVC4jPzsR6A9D9OtchpTanNAzGR9NVOGaaI4YY659DTNIkk1BGuJLhAkgLQrvJK4OM/mK&#10;tuSSuXytLQ6OJND8i1kvNsLsu6dEbayk9FANU57rT7azk1i6ligtLe52s5kIcL24zzWVqmiX95p8&#10;kkt/byXYdTBsJ3AY5DZrzfx/oeszauLa8s9UWFVPmqkRZASMggDr+NUk2T77ejPWI9dtZ9XN5Y3C&#10;z2bsSkkfzENwQQT29iKctqXvpL7bbRXMkhLAt97d1PHQ14ZpOpS6P4SnuDrl1ahcS+Stpkoc7SGJ&#10;HXA6Cm+CPF019q72kF+968z5t0aTyyw75z/Kk4SWwNSjI9sks9ctb67WSF/s7rtd4eVBPTnuazbF&#10;7SK0RWgLkO8UUwDYdO4IP865+x8ZeINES40/U7ZL7M/ySK+4RJ3BPTI9K2LDWptbFi1nPEEd2DPK&#10;nyomOenf6VDTRV/I3rq6j03SYdQurrEcYXYCd2F9D6VlXeuadfQzXlrDC+w46/IUP9atT6RLLY3e&#10;n2Esksd38twN2fMH+yG4FU5PCVvp+nx6Votw32kKGDGLIJA6Ejofan7N2uDi5dTLt9D0LWpHudNk&#10;aO4jyXUt+79zu9c9q19P0LZbjfNvIPfoKTwb4d1ax86TVYVlmdvl+zEKGJ7lSeK2oFu2D7dPkghV&#10;iqszbi2Ov61E4SaNbuOlyqunWxUrLGGU9atwafp6hSkqoBwc/wANXLKGTzfngLkc7Dxu9uayLlpI&#10;Vkv9SthZ2ZyIMSBiT23Y6itaVHTUmVdxLmp2NivmmG785YyA7RKW2Z9R1rldY8V+DLPVBYpDPcpw&#10;stwxCmL1+Vulcz438W6rqviqy02K+Fjdz7QUtSY/Mx0wx9RXP/EzwV4ms9TkuJ7cvAbfzPN3q53e&#10;jYrojh3e5zc9Wqr3sj0N9f1pYJV8M2qPpGdjmSJXDA9Cvv71mXGtwyai1vqlzBLdWhACwxg7geMM&#10;3TI9K4vwpqOt6bpTWmpaKBYLaeY1s0swWfdwGY4wh/HFUbHTb/T57R4p7bU45pRIlvbXR3R5PT5h&#10;1A45zmqdF31KdCV9T0nULzWIYGuFthDmIhIYR8jAdDx0rQ0yPVE8PC61LTXE80YZZBKpMvptIznj&#10;seazb3WNL0aK3TVvt5nnYPFGwBmQHthcAjrxSw6lZ2HiKIrqF08Uh3xJJpzxsp/hJAHX3pRhYl8q&#10;uQa34d1rxdZC4tbGS1MWQFuIyikEYOKg8EfD6DQLyLW5tStXuoGxIkxKRrn+EtyDW1r+qeJBEHOo&#10;PKCSEhtzsfB7FeK5Wx0e/wBa0K7v5LyS3cswYytwMH7pUH9SMVftHayIhPlb5EWPihrGqJqttqC2&#10;9rNaW/yS/ZI9rLnvzkEVi6hrd7ahpd0cdrFEHy1obaZ4255wSGx2NbelatY2+mw2kNvK9zIfLnim&#10;QFUb138jB/Cquq32oaa72vkwLa7yREcSFB1KgHPGfQ4rC/MthKPTdmTaXOnxQ2rw6+txDf5D25uz&#10;weoYqehra0a+m8OaSknhsTR2tw5j8xZS5DEjcu7054z0rj72z1fX1Vba2geEkhY4LfDxDP3iMfma&#10;yNc0XxbpNoY7KxW4jgOJponeN5e43KCAfqBmr9k2iuWR6D4gvFtC6nUNajlLfulmjEnlMRkgOvUf&#10;hVm01Rb620+P/hKIYpT8lytxbsUjPY5HzBT39K5TSXjv9FtpY7bU4tTjbdLYvP8AaVb3UnDKPqTi&#10;ut05dFnaO08QwyadlwGS5t8fIf8ApovUZ9amULblRp73MfUreWC+HmW0Mn2Rz88Z86MD1AHIUj1r&#10;D1rxHotmUtbPT99vM+ZEEzBMng8dR9Oldxf6T4T8MajLPp0txIN4IiMm9Sh7huuPrVX4geGrXW7e&#10;y1yHS4pLdyPN8lhuUDuCTg+4NCttcycV0Z5r47mL/Y5NLg/0WNg8eFw0R+o5Nc3ovizWtG197jzo&#10;bhZG+aP70ZHryOPwr0zxBbsAbCC3iIt1GyO4UDAPQMVPSsrWvD+maNLJdx6BayTEKxti8ksCHHLI&#10;wO4D2rSPLa0jSKjF6nQeHV07XdOn2/ZAlw+5tjHZG/XqfWvH/i14Zj0LVztjeHzTnn545PdWHFdZ&#10;J4m0mNos6laW4Bz5VtG6NGfQvt5HsQav+OLO3uvB01zrDRp+6EkDM25OeVb5fun64FEXyNdhVH9q&#10;Ox4/4e0m51DUEtbKNJbmX5Y0JA3n0GSOfSvQP+FfeN9Ps476SzuSsZBFq6khl9MA/wA65DRdG3xL&#10;d210JbsEFIoXXPsTu4rtH+Id3c2C29/HNHqFs+0yoQpX6lTzXRVm0vdRtzqMdFqdloS65b+HmvLu&#10;8WCOMiR9PjXCqe5wSf0Nb2meMtKv7V9NslNvPIN2yTeBI/fA6Z968s8TeIr5vDkM2o6j9tWUkbo8&#10;Myj3AxirHwt8SwXdrNpqQW/mKrSh5sbyAe2ehrklCUk2xJ+0k0z0zbapdNqB+2R3qKVkeK4aMuh6&#10;g+tcZe6PoCx3erWBmF0rElb3Lq2fTHetu31e6sLuF7iJHtL5drM6glvQhT1+orhfGnjSOy1QRto6&#10;sI3wnnxNGrD68Fl9ulVSg+oX5XZGDq62uqSNYaVZfY5Jfkkt5XB3v6r6CtnQ9G11dAfQ5fEFraSI&#10;wlt7O6OWbHePjLdOxqKw8XWq6jG0V9axQTuPP02OzRIz/uuM5/MGvRr+58KeIp4rfFvb3CAN9mew&#10;lVgB/EofHT2PNdd+VWsbRglG5kXMt7Doyzah4eneK8TyLlrNAp8xejbDwT36g1TtbHW9Q0xbiy8T&#10;XlnDH8k0F6hNu5XoJUHzIcdxxXX6dbW+na5czNNqVzbNEBc6ekJEU+BwQj456cg1Tu7fRbrV31DT&#10;b3SGtZoglxp1z51rOvuGB5I+tTdIHa5StdQ8Nyana2l9qUUeuIP3Zs98iuD1XLKOD6HpW94n1bT9&#10;P+zaXHbySWV1HskwMiMHqre+ehrznxmLPRvEVrq+m3N3JDGRvVmU7MdQG6kfUVch1SbVtKuLxftD&#10;WavgTuSwiz2bFKWupnGTmmmyf/hHvD8ubBZrY6jDIWgZWKy7c8DOMN9K2LC3vorxc/YxJGNv2aeM&#10;qHHscVxOr6vp0Ntb3VqEuElISV0bAB9q0rTxHayala+XqLssaY8ya2aXZ7MB296d2yoVDtb9I2T7&#10;Jq2l2VpFd5Md1aXHm7WA7gEVseErNrPTLnR57EtC0Z2zi5A3Z6SeW3GPcHNcHf6zrkkpW00PSNei&#10;jw6F4ntztPUKc8/XFVfCurapqUGqefY29tYL/wAuYLyRqe+2RySG7+/NSrpDu3dHZaf4f1HQXk87&#10;XLSxvi2yHzmzHOjHOwkcc9s9K4/VPDnjC28c3erR26RfKWihModyuOcY5z6VFBqun6RKyTLNdy3D&#10;7WSSZGtSh9j90jsasReLL+OCfRdQNw9nE+22S5ctMB6LJyMe2aFdO5Kd2n2NzTtRB05D4rinEu4L&#10;b/uiHTPfpk81savcWY02D7FDeFkYC4aIsdqevHNc7ca1KlhbXq6tNNdRFozG0m/av9zLDJ/Ck/4S&#10;Rk02YvbTWwlgZBKjEsD9cYJobKlPRlKLXL69vzFq2rXEu6ba0W3c2Ow3HkfhWdq2l3erahPp81wl&#10;tEqSGOPygrPj+H/eNYnh/wC1QXtrqGr6hc2ojyEaEoXYL2+b/wDXVnxHrcuvagI9JguLiJ3BlmkG&#10;AhJ4Lf3axtKL0MIy1ehqao8dppWkyana2ri2ZFaSFhlVU459Wx1qfxl4RnjgXXJ7dk064kVkJcbj&#10;Ge/HtXJ67fLKv2Cxa1uriOP9/KkJC5PAA3E8579K1rXTNSvtMhludYcxmMLHBbTB3dvQKORVXaad&#10;xqVrLoXrLTdHm0+4n0Od9PS2J6xsrvn36/nXJWNzpsU1xdX+qeXOrERw7j5sn17YqfXNM1qy8u21&#10;CS7t4k+75jllVT3OOlY9tLZ6bOl5bztd3MbHLEDyx/u5H8633RnySS1HPZ2xla6vbghnbiHkHH+9&#10;Xa6Pb6M3hb7Zb+bCUY5WPO8juSe1cSuvWMzzG6sFur+V8ROWOEz2A6Guk8CxagLXUtNuraeOOVCy&#10;tKCoDD+GuevzcpMnqpHSeCdL07WrKZobPY2CrzzSEgAH1PGa6e01Pw/BbyWNnayNDHiJpZyvLDqy&#10;jsK4nwVdzQWt9Z3N6GhjK+XEQQkYJ5GB1roNN0GCVGf7RDcGfcz71ZBGCMAAdT+NcMrpu7NKXvS1&#10;epp/bnutP8vSYoxHuIMmApY+uT1qhdaHps9lCyagI7uHmYOBnfn07ioprWHS1t7hWvdQZRtaIuD5&#10;eONu3uPbrU6y6ktncahNpa52bYY4U3ykHoNo5WtIJpbmlpKViLT9WupdbXbfQ2wQCNUZVDT47465&#10;rrNe1q8N1C1vYrcQ/ZwyySRqgj45yT1x6CvP10yxutLn1a70TUUul5Qy7UjUjuec9a0dI1Ow8QeB&#10;ZIta89rjT3MYkXPCnJBC9SvarlFL3gjFc/kzeg8VWssS2M1/KwMhXylcBVX6gcD2q9Z3Fvqke6GN&#10;BGhYF0yQAPQ9a83On3On6E9zbwxyxMCBIOVOemD2rT8I6hc6R4PiV5pU81pGYBiAQOQcd6wrRbWj&#10;NIUZRejudB4n8S/2XoUVpYyDdC5LHoMHu3vXD6vYNdeO7TXJ721t47eaGQmc/wCtY9krR0zWI/E0&#10;twy2itajPmxzMGDOBw3t7isT4rTLG2kuFTLRxZCL8gYHqP8APanBuL5TRJSUoo7jxRNpeoeMbe1W&#10;9ms9SBTenl/6+M4PyMOlU7DXNQg8SrZ2NqI4ZbhizyptE2D1B6HisPxhHKfHWmXkaOjLHulIPLbE&#10;zjPpXJeGvFWpWfihfOuXlsZ5yTFIcqrFuq5+6cZ5qYUueGhFZWhzeh9S6esjxi5t1MpA/eBRk8+1&#10;ZS6dGl1KupJtjnOAijJwaXw/rlnJojXmjCXy95WVJWAkjY9R9Kt6iqz2sVychziTAHQ+ma81SlTb&#10;KpS54KxffSlisG042cc1vKoUSuMlV7Adh7Vb0bTY4bSG1kGZV+UOVzvweDS6QI9RsUm8za0RAQdV&#10;+p960ZnlDwtHlgcAgD86ftPaK3U6VJ8qOc8Z+HRfWkw2Z3ReTJIW+YAcjFcP4N8M+H2kaIRrG0bE&#10;naSRnPU5659K9hiFvJcTR3k8cauOd3bFcRqj6R4cvLgvYx3M91JmJxMSrf3cKO+O1d2G51FxCrLm&#10;ho9Ua+vaDrq6YFsZY7a1aMoTE/z4HQcVyGk6PrDaZbyahYmQLMUNxI3zD+6QtdDYeJNWEFlEyT2V&#10;nMxMhmTlCDwCB69s10qC+keSa1vo1jcBRFHgsG/vEGuiMXJWZzyrJJRaMLSNMu3V5Tby4XBlYDgY&#10;PatrUtJt57KaC3kbzZFMmXJPUcH2FZ+pG4028ErXsslxuUrDFEfKPqTnvVhNQ1CRIGtHaSaZsmVs&#10;BYx6E9K5amHaejIVZxlsRwabHDbhpmIcgKzLgbmx3rOls7+W7ijsllSJQ2UiUdSOGNWNR1aHRNSY&#10;39u9z58yq7FN0cUp6Be3NZXi3xVL4ck866s7aSBlMrRxg7lPYE9KfsJRNXWbvoZnhbT9Ykujc3Gl&#10;yRqgaLzokBJAP3GI/izyMV294LeYCXULq6dRErM2MREjoDnoR3rB8LeINc1q5tr/AEdYrXT3USMi&#10;xbmlfuu4cAjvmpPFfjv+y5pbW+jiW8kYNEqQhivpuJ460OlzSOaOIcm2kdVpGv2N5pIVdy2wJLF1&#10;wCvsDTNN1DR/7UkksLqaVjHvdCOAOgAxXESa/c+IleS5hk0jVooCYPnEccuDyQO5NQaBeeKNF1UW&#10;+ueXFJeRBohbBXaQnpuboCPQU/ZqxDqyUbxPR/Ec2k3UMME10Em+8qH72Pp1zWXFcIVazcNCFGFV&#10;u5HIqD7XqFvqszTxQOUA8tzjLD1Ge9a9vJYzTCaRWluFYIzKcFDWej0NlXVlzGBHZldRW5+SCR34&#10;Dpkbj/XFXdIYWzT7VWQGXDgdiOy1u3WhxzSPLDMhIkBZi2AO2feubvNS0vS7pbGKTBW4UPJI37th&#10;3x/dz2yaPYuQSqRa5kVvGnhaz1mS3u2tI7hgAjLjOR9a4TxZoc+i6npuow2wghsrpZpDGMlIuhAH&#10;frXqjaks+xxIIlb5lVCMAg9B6/WrOs21rdabP9qi807Au1GHOecZrVc0NGdFOvGejPlr4g6ZFoWr&#10;mbR4pvtUu+TzNvzleu72rkdTlurC3gndzDcsokzH8pOfU9TXu3xQ0KZEsL600wGSOxlRgoJI7ZPu&#10;a4vxN4E/s3xNBLfXUFx5toskHzny0YjAH1BrtpzukaTipHlkF1fPLmGNYjJ8p8sYLZP55966TwsJ&#10;rHXo9Pju4Q28NNK/3Ihj5gT3OOKl1bRnlnlaBY7aBJFQSbSHdu5A9M961LbSAlzBqrxRuHuERo+g&#10;DAfPn2/xoqSjYwnSex1kxme83Wt280M6gbY/lyB6D0q5p2vWsULtIotH2iOWYT7mkHqOPlwOOKm1&#10;mxk03QopNNRghcxxBm+U7wCCT/dHPWmaD8JdXmuHm1G9sZryZBJFGs6mMxnsG6AmuFJSL9kuVNsy&#10;bq403USbyGZZpBIVikVThOewP3vxru/A8e7w9qdpLEZvKdXjXGFckckD61j2nw6vPswgaSI3kU5H&#10;2SzGCq9cb889PSjwTdapHqOuWZt5bVEtVkt3mP3zG/IH4Z5pVIPl0IcG3zLUl8N3l5AP7Ptma3kS&#10;4ZmMfdCece/vXXW2h6VcxvLcILqaGRZ7c4O6Jx97B7/hXJ3u+K++1q0FoynfFI2Cskbd29xziu08&#10;K3ywzWcM7+bC8ZKyvjBB649a5XU5VqZ8vJUdkMey1IXly32CeVpMlYnUNEUPAUkd/wBKzPDWlRwX&#10;1w/9nXEJjcFlfDncvoB7V1Wr3MlkslxYRSNM5CqwYgD1JHcYqGxWSRY5Fja2Q8SALgOcc8+v0roj&#10;WThobRnZ27nHeNNFvv7Q80WtvZQQv+5ujAsm7f3CYwGHTJqo/wBltdEkjsIry8urNpAfMh+Z5ODk&#10;gfmK9f0uC/tYhJDGigKMrIMttHT61xmtaD9t8XalJZ31wHuIsKmzZ5UhHDD8eauFe6OlKMtTxqy0&#10;zUJdXu7yWLVgdhCfKFxIwyXxkcdRiu98DzWmoaLfaHNMsNzHCgcBtxOOh/GqVx4NvLPUYLbV/EHn&#10;XcUjSCe7Je3lkAyASvX6e1Z+h6vqXh/xRa2ep2Vvd3F3Mqo9paGJUgk7k9evPPWtqsFOHN2MpxcX&#10;dI09Lk0caxHeTbLc2k26aNH/ANYAMAkdDz1xWemxtb1K6W3S1M8EiQ+fDu38bsleh6V0fiGy04eJ&#10;dS0XUJHt4oVinWURY+VvQ1U8TySQ3VhPoU0haOQIYQA3nJjn8elOhVU0TW0lZdTzWw1K4j1C1k86&#10;7vNPBP2m3tYzHGzY+VlB6H1Fb8U9rp+j6la2sd6hvoYrm3My/cyxDgj+76H0rAtJrldZm0/TreV9&#10;8jXE8CWcm/cDzuY/KuBkZ6V0t42jSPf/AGOS4ttKmtSytL+8aEcfL/tAGicUpc1hKnqP03TbjWvD&#10;ElxY3Vpc3lq265ghby9gTkj2OO3pml0TWZ4LrUI4bWeG3FqrLLJOGGSQQB6c9zWT8MZ9P0bSNa0+&#10;PU4DqNw5eweFw8kx4wgAyT7r6V3uoaCt9YQ65/ZDWmpXlgkU2nzDy4i6tyg9CewNVVlbciCTbT3L&#10;2lywW7GSJpBJKqymMkEmTv8Ah6Vsi2vLKz03b5U0ke+d5y24q2eUNR6DZwyXsEl9pMOn3w/dxvjL&#10;eXjkAeg9O30rrpNOeK2ey86E5j3LIi5DMD/nNcFWom7G8E1ucNrWtzQ2p1WztXTV4m/0hVXKyQ9y&#10;K8+8Y3UF3qNw9vE6Wl7Gfs0KxYIcjJyPrmvSdVvpdD1FLj7PGwZDHKjt96I/eAHQYrgvFuoNdoJb&#10;eziP9nkzQPG3zeUD8rHHXFc8F7xTaR52suViDqSIjtbb/dNang6a2j1qCO5mKeYxjORgxnPykfXp&#10;+NYQvI5JLuVmJ87OQh4POR/Osr7Ssd1MG3sqOP4sEgdOfWup0XLQx57HqNzLa2viOZZmFvaxg4JO&#10;dzdlqwdcS6dbdi67lJiUngcck1xU17Le6fJJMH+WQM6qMsCf4qt2mmrPppltNUF9NburbUiIYqx5&#10;Az1I6VlHDX3LdQ9K8M6vDqFzZW8dwFRJBmdepPbP5VvS3At9buLW3xJHJ+8ffgoOcncK8hY3Vlql&#10;o87PZ2t2SuwjDRjngitPV9culuLK5Em1bhPLcoMF9px1rlq4d8xrCb1PaNHv47jTJIYbaMXJcnty&#10;g6FfQg/pXQXVxef2HG8MarKpIkB5Xt0ryLQtbtRLaTWrMk0S7pyvzZXocjt9a9MsdbZopredowjo&#10;NhB439iPbFedUhyS2NLpk9tGLxYLrBErzhjg5IlT+ldn9nt5ZYp3P7wkNwcBeeRXDafJ5NyXROWI&#10;389D14rrbGTyppRNP5kKncMjnYw5BranNpmfU5fx1ay7sW8+Li3l+Z1HLAHKg+3vUNtG1qLe8uY/&#10;3c5Jk3fwq3HH51szK82s2+4Zhnja1kce4Own37Zqtpey+8NzWVyMzWTyQOpHII6c/rTvzNmmxiXJ&#10;jj0O8spXKnTbrCODyqN3+lQPrWx7O6gzKZEEbKvRTVzSLRr+GUv84ljNrLjscfI1cEtzJp8bR3Ch&#10;IbaUc/xg554rmcWncqSuel6TdTSRzpIIgTG4OB+h960bG8S9it41LDchjbeMHgVh+HZ7GfUiqFlM&#10;gIKkZ4ZM7j+VPZjDeSokuTEyFQnoRU6iSOlmdY9KHlFm2xleB1PfNed3V1c6hfW9pcBCjNJsKtgr&#10;t6gD1967xGuGiWGY+ZvAz2PzHFczrHh+x+wNKszJPmWJH3ZKEnqBXoYKS5rMmrFSjqcNq3iaOS5k&#10;YJNNa2gH7oT7UkYHqf8AZHerun+PIdRili0TSWur+aMrGGBC7hgE5xyo9a4/xF4I1qG4BF1b3dpI&#10;hG2IYkYn2zWlpHiDUtFu7XSZ7drK1t4PmaSPfIwUH5cgYyfSvbdBWucWqdlqaNjovjefUjHr2p2N&#10;vZx27rG0B80kk5PBxk+56VraMuiRwaky6gWht4VEv2hiTI7nGPfpnFc3qmveI9auALW3t9OaYKYY&#10;2cR/u8c9Ty/sK1/DGm2mnaNp91NprSzF5VkaVTu3A43sTxnntTdG+pUpy66GYsd0i2sCQbZkRpFS&#10;NMbF38AHvgVtNZXl9aRx3Mck1kGYMfujpwQfUHt0NSXl7b6LqZnvbiIXEoG1IMSZUjoF9/yqxaag&#10;LiD7BaW5iWSX/SHc5Q4/uKPw/EGs5ULNNmkZJXdylpelwxXULOpgjhyrNFPjeTyBjvnuDWvcXFu+&#10;lvfQXAjVXKywPENshU8rkfnWfrmtJYahHfXDKsQCgQugxM33coP7w9DWD4l8SafpmnxLpNvJPb5d&#10;rtCT0P3mU9Ae3NJRvIwlJ30K2k+JZrXXr+6voiLeF/PiUsFVRjAAra0y4bxFoEviLUZIrCylJjUB&#10;w8nHABU9DXj+t6ja3a2ltcRi4LsJIjyywpnIBYfez3rufEWlayugQSNqCQ26ukkFoiY3LjLMqng4&#10;HauqNNmaab5kacEiWerwQo7PawiWNXZw8u1xyW9K5fTPCmm6r8Q1/tVZJ4rUtKYE/wBUI9p2gn64&#10;zSf8fUcem32qG2tblvMlcZwMdNw6jOBW74RW2bWb4XF9cSQrGqiXySNyHoCOoBI/SuaMJKTcWbKo&#10;1E4S/wDBX9h30up7WKzymGNQMg7zwAPTn6VLo1iwv7mz0+3FyilovND4aORepHtXoHiSGxvZ4pZt&#10;RUW0IGxOhwOOM9fpXKaJLbteT6jpaz3lryZyU+4QeDgc5qpTdtTaM4vbc0fEmpXGmeG00i1RY7ow&#10;+edvJXacEH65zUfgCxvtZEtxJM6BRlvnwSfp3rZ8IQ6fq3iWKbUovP2ZDNj70ZHRl67eOTVPx9r1&#10;toHiSZdOsozbyMv2dYGIROmcnuK0pQXJ5nNWlCcttTuEsMaZCA0sjJksBk9O9Z+pTtPa+WtnKy7g&#10;u8r8yntg9ad8O/GkOtXUy6hF9mQZ3vuARiR8qjHb1roNL13T77Vl0iNra5MrttEHITj7xx19KIX2&#10;Yk+Uj8PLcfZJEkbClhJsx1Pc10kC3UwXyYtwK5G3niiKM2dq26zdYtpE0xjO1B7jr+VQP4itLWKP&#10;7OJbiKMYaYRmMLk8EZ7e9UqdhOrbYr3NncS3MdxbyKXfP7vdjcB3x3rSsHkicGRCrrglT1FZE3jf&#10;QdN1iDybiO7meHcrRfdjHdC3Qg+1O/t+71q1S50YRSv57KISm1yT1Bz6etV7O6JVbXYqeJ9ljps7&#10;eWJPMeTg87gecVylpplhfTi6+ziKeL5Nw4ZSRjFemT6fHfWJs7xEhvljLKSchGPQg98VzEOkxwTs&#10;m4LPKU+bvIw4zj3rDlnTOuNSD6nOSeH4I7u6jZ3bAjB46k8tXK3kf2W3FwgzHLO6x+4Xqa9M8UQG&#10;whunk+aVgOV7Metcxr2nAeHNO2qAkc5jJ9ARk/iTW1Gs3KzJqQTWhi20JktvPYFAEEmD15OAK0Lu&#10;Jf7OtY5SSktwHkH+wvQfiansLMyWdxIvLyuPLU9FVeM1pMViu7i38kOba2XytoyN2fmY+g5reviX&#10;axnSo8rux3hzYjXNq6+eJXMhBT5AMYA/Ku38LTxr9nQNtMXykEenQVgaXa3UmltNGY8Ru2GUjoRx&#10;mrXh+4kNwq/J/tY5Ga8Cr70rnsU37rRS8T3EGk6o+q3GoxzlHJS1iUfLk87j6Vg+NPF/hq+sTNrF&#10;sizQOk0cAh+UgjAUqOxznJqX4qWd5d3EscbrDEF3FinDA9ST6V5tfv4f0zwxfQ6wZH1VXP2Vs/Kw&#10;I+UgdcfWvUpLmS1PErwabbYXOt6W94mpaZY2U97bSjyIdhkE2fvKccYFaVl4q0GB5Wuje2l8Y/kS&#10;2YNCsncOD27cV4rb3v2a8ijsbuSCQvlnQ7QpY84roPifqWnw3FlHp9sIpUjUyBuBwOD75612ez0S&#10;OZPzPV5NbvrwwtZpHpgfc7r5ISMcYJ3d2PpXRaFqmnN4e0+C8uohqK7iUibJcnja4I4I4I5xXjfg&#10;vxIL/SrltTvvNZlVYleQKqYBG7HrnFWvBGtXEGh6tqCasEkixEqI4V5D1753Ad6wlCV7Fp73Ok1q&#10;xjh8QNf69qFxDbzZiK27h5FPVDIhP3CMjIPFavhvxzZ6U6Ppdki/YI2jhvFG1yh7HPDEe/NeNeI9&#10;QXUw9w8kjzzDeQGPLe9Zen3E2n3MjXVu8peIhASQ3/Ae31rf6vKUVcLtrQ9Y1v4sSNL9ngukuLpb&#10;hRlDuAj6k7hxnPbtWhqPi7RoorDS1hS4kuh5txLFKf3RY5JcjrXinh/ZNqqLMREr/ekbAVcdRXr7&#10;+EfD+m6/ZXVlFeTaVqFksgLLuRJW4GfQZq/qserHGlpdswbrx9dp44kvbcSXUEGBb+Y+Y3CjALIe&#10;CB+tet+D/H9/cafbtN4J0mOOUtia3jNuHJ/iC85Ge2a5vwuvhPSxFbtZxXl9bXBjnu/sp2PEefmH&#10;T5a9BWPSvEOmlbG/sNOtLTzQqhjErKRndGTx+FU4RSsjS0ErDdO1y20+yP2O3sobvVZWjkdocO7d&#10;1yOdvtV3TodZsZ40Ftb3HnymII21WifquCedvf8AGvOvHFu6aCktvBJPdWXz291GMfeAyRg8GuM/&#10;tjxJNpseozSXhbzAhuJSeCO2e3B71jKjLoNU5Su0j3vX7y5t7N45b2S3uo5i0tmo+RyOpUg4Oa8w&#10;8YeIbHRrttS0mUXUS3IeaOXKyZ28I4/hwcj3Fcz4d8Q7bxDe3i/bo7wR+c052iM9Bs9yevauV+Le&#10;tMmuvZpayxsxLSSM4IlYHqR7VnCM+blOepBqyYzxz4+vPEDlJ7azt3UkgwIF285GPQ+9JoelWKS2&#10;8ni67voLa+wySwsryA44YhjyPXnNcVc29x5jXMiMqKAyk9GHrUd7qEl4kUKyStHEvCu2dp749B7V&#10;2Om7aDjFx2Wp9AeEdM0+CztvsWuulukZW2nl5iC5OdgJ4b1AxXN+N9V1DR9TlhublpUn/eKxbHA9&#10;B/nrXF+GVaOKBbp5I7SPJKSEhUJHVQfXrxXpeg+HNG8ReLoJrrVBPZLb4jaTJaUg42hR938eDXN7&#10;G07yZtyuT94Sy1G+s/DkGvaI6QRSgreAP8qYH8WPXOfam6B43t7mxkS81GCSd2K7pXMjOR2XA4Fa&#10;Pi7TtLi8MXfhvizTc5spIv8AWP3ZXGeV9zXhNpFe6ZJvgCuV4XbyAcYqnhYzQnBtvlPorRPE+man&#10;I+k2MrwyrsaZz8nQYxu9P6V3ek65olww025ktG80bJUDiPn047+9fPPhLTvEn/CP/wDCQPDb21pA&#10;pACqQZyD8xfPevX/AAnbeGbrT7C48QzQq14wmiXTlypGMEGQ52kcce9YPD8uzLVPlWrOn1fUtFWz&#10;njdJGEMqLHJKu8RHPAz29qydctf7R8OTvAx1GJSjGJ/mIIb7qHsD6VNexadZifRb6GSGzZwyi7mV&#10;5Z2xlWG3G5QD9etWNJ1S00zzLCGfybe5mSO5hwpZh1DJn7uKhwfMZqLXU55Lq6hSOPT7Jhp8R2ux&#10;iYeWD1B9fSuy0+/hm08QTW5W9DYjIXB2AfoK1I531NTZ6fFJthkEYl3AqyHnJHTjvWf4oS80O+kt&#10;dLsLi5Q7AJQdwU/7Pt3xTVNLWwSStocnpugrpusXbXVrBe2F2oRJ7STBh53Zkz3zxxWnZeHbiPWI&#10;cWUkFhdqxinVcpuI6Z69q6DRb3VGtLiHUrBVZRmRZUGT/dwRxUM+r38ltM9xvs7eWdY7cAjrjJIx&#10;09KbY3O3Qfoem6Ta3babcz6i9xsMdvI1wwjORwMHjOexqtc6DHawRNpNwZ7tI2W5hkYgRYPTjoav&#10;6DaTSanP/bNxLcJDypkOCTjoT61D4ikVrVPsuuLYmX93hVHr/Eeppc6tZidWy3NWKy+yh71ruCeO&#10;faIonUhm4wRu9QaW7EksBS+leKRovLDq3zA/wn/61Za6na6lpTwpfRwRooUOrc+Yp+8AOpNLPY2t&#10;zECL53e6mBkMandHj7p56Co509jJt3DxB4as/EWjpbxSQwBFZZrhEyHGPule+Oua8cu/hJ4gso3m&#10;0nWLd7GViI3iX5mA7twSMH0r1zUtQbSJbXzoJZofNKIInymMYBb3zVWLV4biS2tbV2sG8xmjJ6OS&#10;efwBrWGJ5NGNVnHTcyfAvhjU7DwXLa6jHcyJIRNLG8oK88MwDfNnvmqDal9j8Rt4fsLNpriXHkRJ&#10;hFZMcn2Pv3r0azV7pWnu0kaMMytgkyOe5B7CmahZaVHPbSahpN5Zyy5EN/FHuaNB2Yjpz3qnOMty&#10;3NN3lsP063igxcLHLLPDhHUfdU4yTn2qy3iKaPWrqFW3W8SgLOg2fMR0P94VhadrjLfS6Za6ld3E&#10;sz75JFjGJEUcDHsO9Tz3VrfeGb68gl8mN0/czMnUp3x1qHJdDKUr69CaW8vZbsRC1LhIw0k7fMFB&#10;PBI7GtrT2hsJsf2wLyJ4iHhMeHibP3ge9ebNrmpWk01vZ6mlxbIkb3TGPYck8deTit621oX7yLYy&#10;LcSrHhpWXCrz+tRz23CMrI6W2u7t7/zZLPzLKNcZcbtze9Ub6DRryKe6u5BE8jlEjDcHuOKqW2s6&#10;xHbzpeSLLEVwTAN2TjABHpWlHBYPbWgu2S5aQeYI4xgxZ7kjv9apSv1Gc5qujaRe/ZdQeBY3tgMK&#10;8eVkOeMd1PuKdcrb6fpU1xqSJd2kgaRif3jQ88AntWzJYWghabTpWYQ7nYyPyyn2PU1Um0O21TRD&#10;ZMxgtywcTKx2huuTjr9KaqSbs2Er20ZT8LeJrRtOu7/RrqSPTUUJPbEiXao64z0B/SvPPEPjiPT7&#10;mXS9F0UrJLIcSyQKxXP9xSOn0qp8RvBmv6e9zJYSWVlpgb/j6VjCOnRiOOeeteWQXE0moQ2P9oyz&#10;IjgqMHKnplX64+hxXVTpuW7MpQnKSSeh3EOqabZX99L42vIpriSECFnhfFvIDlSm3Par2p/ES/8A&#10;EFv5Gnx3M01pCCnlggpgdfcHrnrUmqfDZLTw6+pTeI4brUGUFoZTjYPTeTzVfRW8H3UoslFvDqEM&#10;ZV49QfywCOux14Jz2JqpWaG6V/dvsTeDNU1GbTby41a9nt5JnzBcTTKQj/8AAuSp6ZHQ07w9b6Lq&#10;899Z+J9fngkVmObWUKWz3z0x/OuV8OeAG1LxeG+wQ3emoWNwguNuQc4dM+hrsNL8E6X4Yubn+0rW&#10;LXrCcbRHIuxoOeGV2zyPyNS4pdTSNNL3noTW+mwrpsdtoWrT2sVm24XobaXX/aIyCP0qxovi3TNH&#10;8QIWaLULxlyrXJXaMdwhwD+FTrqmmeH7mK3tbyCSLO1J7fBjiU9nBHaq3jHwvNq1zEy3v222ZcyR&#10;RwgGJs8MCOq+/FYxV3qRdvVMm8Y+O5NQY3dvC3mjIDWcGNvryKu/De8OpTmS8nnkRoyipPbmTcf8&#10;+lRaFDeaTIbO4t4zcxKMSPJ5XyYwCpOQ49e4rVsBayIJL/UJI44mOHQY2Htkr29xRdIFyRMa9sdL&#10;t/E39qxXI024UFLiIw7UPptJORVrW9a0eXbdeVFqEAwJIxMSPcYP8jV681C01KfybrTI5oBhRJLM&#10;JN2P4g3X864LW9G+y6wtvDaaitldNgmJTtBPQ7u1KMnLqZtylZXOtibw9Ppj/YBCiYLfZ2ixNH9M&#10;/eHtVfSdTtIbN03OqyMyrn5Vzjuh+6fcVVl8J6l4fig1S9uxeacyAAlhhR3G8fxD0NW9D1Q3EkGk&#10;3OmrHdTjdbNOynenoMd/SpcWtyuVJtXMXUPE2qQ6hDpP2ex2EFY9kQWZh6M38Q+tc9f+NE01ZrUX&#10;yaXcxhlV7yIyxB/Q4BH4muy1vRdE1S5LTRqup252qd3C+2O31rzXxL4Umvr2c3moXMSp8spVWRWT&#10;+EEdD9a0hCL1uaKjzRsedXq6jcas97fyRzm4LESREAMfYdqoXF1qUn2hXurp0VdkgGduzsGxwR9a&#10;3b6zs9NunhuTdXSRrhHScLg/hnI+lQ+EdV1nTdfa80GZ7aZ1IaMgSLIn8Ssp4YYrsS8jSEIu0TAa&#10;4urSSPzEhBAyHRcFgenOeaZK8l5OZV2GQDOVWvQ/iH4Z8OXljba5oGpacbqWMNd2dpllSQ9sfwfT&#10;Feb21vI1z5ZSZecHamSDVQSeoODvYeby9klyr7G27SsY2qR7r0pdOhmW/iClkdmAIRsNg/Srlxpl&#10;/PciGHTbgSKMFRGST74HNdB4a8Pzrfaa19DNGyzHdIgO9QAcZB5pStE0p0utj0jw1ps15paxzQRa&#10;9plq+3e0ptr20bHIRicOPpWKuv6Fp3iIeHb43KaHcnbK+rSC6EWeh2r93B7qRXIxC6vtMubW71C+&#10;8qW6Z4on5hZh1Jx3rG0/Rpb3WlSdGtrdzzM42rgdcHp+FZwTbvcJc0pI9j0DQdI0fUZ/tOi+G9T0&#10;qYbY72zglngeNu5OTsI/Aitfxl4YuNQSzeHVrCC0hwn9owXSiNox0EgZs7h0yAK8a1mG58P6sLGw&#10;1lb60kjDK0LAKV9CB3q3FL4sv7TfZaZezWEfD7IPMX6k4zWtpPUnnlJWXQ9J1vWPEWna5pug2vjJ&#10;HtigWK6BV4M+mSMY+hrK+IGpa9pl1Ha3lzYx3MX70FIlXa3qvHOeuORWXo/hnWdbawW8lFrZswVW&#10;mcJFu9Ap5DYr0P4h6NoupafD4VvLu3n1GyiTyLkSeWyYGANx4b/CpkoxsKcbU+aW9zzLxLe+ItU0&#10;m3m1bRLG5F2P3F/a24jdiOxK8fpVTwS+sCG8tLW8FjZSjZdCebEe/sGXP8qx/E732l6ymnwSTRx2&#10;2N+Lnem/vjHbvVyz13S7rS72x1yxN5cSYa3uITtcN6N/e+vWtFaxlBpptEd7brl7MQ2YkR8PLbTb&#10;gR649PpUeoQ61pV1CPOhcoQVeP5uO2fUfWodBm0OWR7TVrW8WQn93JBIFaI+pVuGH413nirQzYaZ&#10;YXZuYxCoVlS7hVDOvqvJDj1AOaltLQuyjG7MXw14hvL6d9NWKaa7bP2VI38sr6gDOCD6DrWj4Qhv&#10;raC7uEmu0M0zJdWbwsoVu2e3P50mm6F4V1yU6hc+HdUhG8BE00MsBfOMiTnyznsa67xLb6HoMCw3&#10;OsN9qtyjj7fflHY9kIUfPgfxUNxWhq+WK5mzk7uaGxn83T7eK6trjcs1tcWpcxN3Vh/JqZba1Zv9&#10;otbWO6sY2TfNFcEOu8DgpkZFdsJdGlZvEFyyi5uAEt/OmdyWx046j61asl8MeINJl08PayX2793C&#10;IdrI/f5skke1S2rC5Y3sef6fe2Wgwr/algt/Hf8A3Zpi0YDHnepxzS+LddWPTorFXfc3HkSA7R6M&#10;rDhq67VPCX22CK1mnhsr1Pk8u6YPAy+oP8HpisHWI9e0Ypp11q1gmnoVUrb3aSge+MZH4VF9bilZ&#10;qzF1S28LTWM19rOtSxX24tFYQR/IUI4+b1+lcLp13FCH+y2bgyTBWfzmGU9CvQ/jXpUOgRf8IfcR&#10;/wBli71WABPPaQHZ6bR9K83v4FtL9VuF2zKwPy9z71lQlzJxG6cuTUZp6eTf3QSEgSbQA/A6nrW1&#10;bW050FZtPtJ57m1ciV1yAoznAC8gVF4etBfvez+azSxlQUKdDnrXpPgDQb7TbadLm7Qw3bNLItsN&#10;5RNvTJwM/wAqwxFZU2L2fMeWeK/HWt6pp8Ol3cdrDbwciOBCNx9STya5W+1FJYBHFbLFgcncWLGt&#10;vxVbwLNdvFA0YM7BAxyQo6VykQc3UaruOXHH4120knG6FVpOnoi7pbfY7uK+utPiuYRnakzMq7ux&#10;+Xmt6TxdqmpXELtOP3J+SNAQox6Dv+NWIdC+0LN5sfmSomUQngd8mofCVlbzaoI9RDpZqf8AllhS&#10;zf73cUm4u9zGdP3eY6axeOS2ZleCETA5Mz7d/sD6133hC+8Pw+GJ0h8yTy2G8s2WDdwCO2f5VzOu&#10;Wml2UdqJNPj1FSm2C3WbDZPQlF5P04qloMF5ZWmpxMot/tKBlhQj5D3J9DjtXDKClG5pCHK42NaB&#10;FW4k1Y3ksaJL+6tGVvnU9XBrqNc8YXD6Ras+yHeM2zRMIsL0+bu1cr4fmk1TTTBNcRrLFiMSyAsz&#10;Y9T3pvjWz1j7Va5tmuLcYQzSLwvY8Cp3aRpGLlNy7FVfFbXVuqzzxXQMhVUjRmYc9cdKtLeWtjrk&#10;Mdupit9RgaJieT5n8JPpyMVsaNeWWjaRcaPFo9vcTW8qvNcNFtTccYyev4ZrH8R3n9rzIpmhWbzF&#10;SIwxbRDz2HrVSdhRSV2zpfDC3OnacEvJY5ftGFaB1LtJk8gKO9aPiPw5AdGVI5vKSON5J02/vYwe&#10;wB71U8WaRqEdvY32leZFcRqkkbmX5lYdXB9aqWzSNrMU2oXtxdFVcnaeZGI53H0rkvf3rnVSbpyU&#10;ujPGtX2wX8NvoK3wkSTdC0pHmFh32rxk+ldxq+na14u8HaRfz6PLZ3NnMIrtShBYhhl9vUA1Z1rw&#10;6utq13JDb6Zcu58nyJCwk56kcFT9OK6fwPpV5o3hxpvEV6Fjium3G8LNJIpxtwR/I11VaicE1uJx&#10;5avNDZ7lPxHBDcazrIjbyTBEfL3Z5JUKSM+orxpdHu7l2W2hmnw+0bVPBz7V9Iappst34k1INaia&#10;3kSJIldh1PcGs6bwFZaPczNNfSxTyjzC0bEKrY45FTg6yVzSvFNcqGfAjS520TUhrSyiWQrE+5uS&#10;gHGB/e96729WL7GYYZmYR/I+W6D+Fq47w3e3llFdwafps+rQyOu6QqTKr/32PauxtbSebT47+4ur&#10;KyIwsySDjb3z6+tc2Kpc0ro5qFqaakV/C+rFbaWG6/dvE5VyOAfSur06+vJrZYzc20NpH8xSOL94&#10;c9NzmuT1zT/s0kD2lvpuoRFsxSG9ZBLxnG0Dp75rJi0/XtYW7XUnGkTFgbeOOYG2lUer9z7VnQwr&#10;T5rkVKmnuvQ6LX/FWnWLXwuGEbwgZXI3Sn1DVjxeIbB9R0zVlsDEEbLXTHKqCOm5un1Fcf8AEHRN&#10;ZlW4hu4hNFHEshnjwqsvQcnk/hXHeJIdX0GG3juGuZNsYMUcqkIR2yO9esqOm5lKLtoz6S+06OsN&#10;3LNeDy7h1mmikO5QT/ECetQ64ukm/stQh1O4ijnURhliBDj1AHT615n4a8Rwar4bsYdeikkWS2dJ&#10;lgQJJvUjav8Au138UqQ+EI7uwhtEh2lSXcNsA4A+vrXJJyg7EQqcySZa19pLHThZ296ktr5gZY3b&#10;LYx3xSrdSC005XtUWKQsqDooGcbj9K5WyuJdTsYWWNINwLmTOFbqOnb/APVU9zrE39mJaq9witGE&#10;jUJlWbdyfbPrXPOpOTOipRfKmjZ1ptHdFimvBdZbCxgn5WXoT2J96zPEmm22tWNxa3UY86aMCAFi&#10;I9wH8fpUPhNbGO7El0g3oxZt3ILf/Wra1C5iW3WxiWGXzW2+a2ByT03dqFiG7K5lRlLnMLwXp93Z&#10;LDo9lIbO1jmd3YZ8qIn7xDVseLPDWiapYzXl7pqvIhIhniuSg4HDuPY81iXniCHS9b/4R1sMN+WT&#10;cGVmx930/Guhv/EdvcaRNZtpkU0BG2Qrxtz6fQDqatSlGd2UoezqO3U5/S/CrapoENndX+nz39oA&#10;9reQXDFHG7O0g9+1W/EUEl1fLNqsM4utOiRoykgCNng8CuFttXtrfxHb2WnyT2+lmeOMSbsPhjgs&#10;xHpn8q7GaOaXxJLZ28j3cUbmOScMSHA6AGnKUnKxhOMoycWLdeIrG1sGudUjMjAFwm48kdOa57Tf&#10;iPdXmoS3kF1ZWkb/ALlbeMqjl8dcNwR71n+LdUDSX1raWUE9vBbhPtUsRbEhOG2enpXhGoQSWusf&#10;aGgErxuHCvxuweK7KWFvAFh5OGh9FW3jDxlatFYyTJbWl7cFTczsH+XHQbeg9q049PvZo47qbWIb&#10;m0kZJjm03B9pxtPfH1ryvwR4h17VDHazaHNPbebmMpEVSMnt5h9a9EsdT1Wysxocl0LF3kaLLOD1&#10;+6uO5965pqVN6CjCdtrHZanYWelxNqjaVLqU4dWiWMuqRg46qDwBVn/hJtVfTJLiKG3m+zS5cJAS&#10;uz1Hqa5HwX4ivv7fudPha5WGLELTyyYDNjkH04rrDqGpWdzNp9o8EAlRfKugwCgMecZ71nKcr6jh&#10;JXs1qivomtnxRPN5jXQtFMTz7otqwoW+bOOmcVt6z/YV5qx1My2Je0LLbQogYSIBkEr64rPmbVNW&#10;1GK2tbj7TZiT/TUWLl4xxzjlvxqrpHhnUrPxS9zaPp1tpyxbVRZNsg+b7zLjg9sVaqdEbrm+KLCy&#10;8MaXILrXLOE6rNcYYRyxpsjU9UX0x61z3inwLe3V7IyukMUuNgV1IJ7qQOg96XxP4k1LQPEc1vcy&#10;pb2R3JbKiqCwJ5Zh/jWhZ65daToM8rQL9rZPMjd5M5Q8dB2FE1OKTZUa1WMuWS3NXTfAcFxp0dhr&#10;F4MWqhMQtuRtp4yT7HtTNS08WF5babqOtXRtivl2KQxgLHH1xwM/iTWD8N/FkepsIIfEUWo3jo8g&#10;sihDwlSeoP8ADW/p1zf+IIUv5zEkkchjUwjJweGDdx0rnlPldi4VJTTTWxr6bp2n29u2q20JBZuG&#10;LZ+bHcf1q5pVtol1ZSXDWloZFRla6kizLkjlOPugelcte3EmiRSItyhWVxsVTuXHbJGTmtfQLu2u&#10;bJ0tdyIVYMWGDuPX681Eq7sODlFlM+B7fUrKG3vr4z2kBMSNGv8AATkckdqtxaRHaR21rFtaGzIi&#10;WRgCSue5/qKuQ6uyxSabPcASxsqAnJ3ehIpYVuzJqbS+XIQAybecpx27c1xznzROiTfUvX+jrq3h&#10;942mZHwUd16qV7/WubtoWtLiC0ke4m8qE4XnAGeeemT1rtvDs8CSsowVuQWZSeVYViawJRqvnxJc&#10;RiHcoYn5c+wohJqLQfFH0Nq0mkZY1CMuAFAJ+96fpVTV4Q95canbsm+QLGEzgqR1OalsLjz7KLz1&#10;SN+AHJxz9asywieylKrHuSTOcY6daVOo7ji0jgb5tTjtZIXskaEzqYUVN23d0f6g81gW3hu4l8TS&#10;3DTRyRxOsk64OGkA4+b8eK9Du7eMytdHcJJVEZGeAO2PSrB0y3itxppYTx9HwMbl64z7V2rEe7Yt&#10;oyGikvbN7ie3DyQjyi2wbmjYfKcnsOa82tPD0j+JrexilEDLcCdFhDZRQ2SGJ45Fe1LBbW9vHBbe&#10;aVUCEkjJCdsn2qN9HjFxcPDcFTt7D72B60oVVBsLJo8Nt/CuoQ+JLq+tk1BWu5pYZ97boZYyx4x2&#10;7Vvf8Im0BbTXtbGO4itnKBm8qKRW7HPYdwOldENJ1Ky1G8W1u4H3FHlSb5vLTk5Udjit3Sb6w1CK&#10;2uZ7eC6iRWVRMgYrn0PpXX9Y0D4JXseV2nwh0VLT+1NW8TQi5SQsi6dGWSIH+8Vw4HbNdl4K8IjT&#10;PD8VvaeINOuAty8lmytIVCvzzv5Ygg9elbviS80WaIwXEZhjdduYR5bqPqOo9q577PHb6frNra3X&#10;2nfCl5ayg4LbTg49GweRVTr88SJyT2OxGnXQQTzvayyQ42SW0mefx5zT7xzHaq0UZebaWjjPHA78&#10;d81wNj4il1g/Y7qZNkNq0oeNcMwAwd3+1msvU9cewu1SG4ErtEphKOwAbsV/rXnSbchJtq5z3j3U&#10;9Td52uUcSedmUP2B6EVwN7qTW0DOrIjyZA/eEfIfvJtHY16F4l1a4OnXFunl3E04Jnjmi3McDOAT&#10;yK8qvZtP1JsS/wChIikEsM5fsBjsa7aUE9WiKjTRl2knkSXCHIXAce/WodU2/YVugw3SucjvgDFa&#10;WoWN+tsjy2WyJcgyKmNwI4zXP6mX+xLGBjk5PtXfTjfU5paG7oEl1ZqJ3bzE5WSIvuDKR3H61peE&#10;Na+w6r9qt0kaNJPLfPAVHONzdutc9b3EKaJYX1lHIroBFdhm4znouOcGi/vY5rESKzxxz53RKSEI&#10;B6H2qnBMy5m1Y6PVdUurzVolku3utrFkDsWCkE5Kmtpr5pNJMzSIksU+6PPQ7h1/OvO7Z5Ehgm8z&#10;YqtlSeOO/wCFdBZT/bbW53Sx5jQOqL0PPTFctagtGdFOq72Op0TXGW5S5W3Z3PFwI8DgDkgHr613&#10;mi+LLXUglr9qZwuPLbbtYp2XHbrXhega49hqMaTMXiE+ZPUZGOPzrY06+l0nXFlGHaJiUVum0muH&#10;F4RPY6IVD6s0WT7RbRrIu1to3beSSDxXXaZH9svJFkDIfukZyM9q8t+F+rJeZnXhfLBUZ43dCP1r&#10;ukvDY+JFEcwSOcsmWPJIwRx+deRD3dzZu6uie7jWxuIDEzG1LlDuPKOOR+Gapaawg1e7uhCu3UCI&#10;5Bu/1co7ke9WfEKT3mnvHEww5JTA+6w5BqhaRCe0Z7g7Z7lh5pX7scqD5WH1rVxSdzS7aNxLZrSa&#10;aGJQDIgkA9SK8+8daI00twbfy/OuIi7qo4Nd9bTSPapEUIkQF2OcgE9gfSsO+FvNJNMBOZIo96eV&#10;ySD1AB9DQo8z5UifacurOK+Gsl5YzCKSCUsXUSggkhQCDXZR3Fldyzz28kspA6KmNm3tjvXBah4h&#10;vNSsLhtGvv7PvIpBC7ynbnPU/WqWl6/q3h+xutNmvftt6E80Thw2QeowOtd8MAt2cM8VJv3Ed1L4&#10;vhs7yaW9KfZYmCAYILH6/Wm2Gp2fivQtRtTPDamUOBIhICLnhlJ5zXnVzeLqujRyfavsd1MrlROh&#10;EYxnj/fPauV0/WIRpum6dDdNbzQOX1BGYhvnbA2f3j3INdccFGC5kjKUqr1uejv4UvfDrf8ACQf2&#10;xc3EausE8T4cf76/zrau7jw7JbkFp72SNsnLY/eHpj3rD1h5ovDB0HSdQd5BcNN5ly5kMi7OQp/u&#10;8fhXJ+DLiW80Cz1+NmQpqhtGiY7t7jAB/Wt1eUdyeee6Oxn1fwHoUzyzWbXEqRpGts2JMSE9T3B9&#10;81pX+g6fq+jyTWGpTaZdSLvSJZd0cbH7xwTwcdq8x+IGg2N/Pfaro8UltPp0qyXluGZmncN1X8ea&#10;TX4fEeoWtnq2kmSCSCMG6tC+xW7KyjucZohCTWjCXPdNM9Fm0VZLAW+j3UF3K0MaSBwPMYg/eQnn&#10;6jvXNa9pmqaLIvmXUkxmk/dPACEhzxtDfz71zvgQ+KNdstSkEOy7sSWjkeVlbA7gHg816j4YOvax&#10;bm3u9PmR0hWR1uVCtMB95+DxSc3B2epqpTj8aPMNSbxTbfaRqFp/aUkAPko82142A4baR+lczpOp&#10;axdaEzXGkXjLOHRpZAUjMjcEqe49jX0JPp2l+I7KWe6WRbt1GZXGxtucdf5U600HTf7Kg0CaTFtC&#10;Q0LlwXQ+5PHNaQq0l0LU6bPn/W7KTw3pOlRjUI7kzrmb7LFuaNT0X5uPyqLVfE/maxZWWoGayv0A&#10;SSIS+ZEwYYRh128Y4Br35/Dfh+5hvdHuLHdYyR7UlmRWkiIPRW7DPNcRrXwp1S0t5rfQIrO+AXeo&#10;giUSTDPBJPO4d62VSnN2Y3ThJXT1PPfD89wviW7ttSszNcxWzSKN24YAznPfpj61t2OoX0Mf2i3n&#10;itUktR5zSMQUYn7p45wKS78K6yDEuruLQxT7502Ok7r/ABLuwAcegNXdf0C+s7fR4ViuRaorrCp5&#10;81GJbkjkH0zUzpRb90cYuOkjmdaj1DXLh7ezEkttA4Xzo1OOe5PUVp+F7iLUtTifTbVI5Yw0Mqxo&#10;VQbeBg9yxB69a1vC99d6s15p9ta3VjbokaXYYcSbc4ccdcdq6PxFH4Lht5tP0d5NO1CEJuSQ7Q3H&#10;J92PUVHJfRoJThHfQ574la8lkba50m3FpdtCY5IwxUhhxlsetcVG1r4g1XT7HT7G9SQr/pKyuGWR&#10;8fNtPUE+leg+LvD8N1olu0TLLqOAyG6mAYrj+L1OO9eOSapLoPiKO4tJn+2QSAgx8KCOp96uCfzM&#10;vd+JO56/bWen2mnPcR31qI4ArW8Z/vjh1dDyTjt7VU0jxHp1o0C+ZJbTi5MvnpEIw6/Xr1rj/Ctp&#10;deIbibUvKS4tQ2JYiR5inOS317Zr1D/hDdI8UQ6eYpbuwECNujuepB44X+D9aUrXSkNW+0zYg8Ua&#10;9ql1FcRXb3cMQ2O1sOAc/wAe7qaZ4h1nxBNeS2euuyWc0bCACMAsOxOPWtOXRP8AhH7FNB0uxW+Z&#10;mVtyyjgAck4781m6rp7anMy6pfWsb2ca+Uk0p3y7egUegNDavoRGEPkZkNrDc6FFp99DHpixOoQp&#10;D88mBkY798+lU73XrHQvDFpe6fqlxLK7lZoXKrJGeRvwOTkiundTq9q1jrwvbaZ7Q/ZTGisfNHKq&#10;oXggj9K4SXwjZ+I7OexuIptKl024C26y5LSj72WJ+ZRnI9qqM421Y7R7luH4la1DocEd1aG3lYOx&#10;llOZpMH35A9sV0Xgjx9Y6nfwR3lmDcSkxoSvzh/6VyWreG4rwl7O9eXUJQq7bp8suM9Gxz0rK+F0&#10;OpaLqM88unm8vJXaTzmkChUAzuz61M1CaumT7FXvE9nvYLjUNMuLq58uBftG2NC3zFV71kXWrW+m&#10;W8K7E1Am4V4SvClwTkEHtg1wXj34g29grW+m3BlvGT99ISdsZPb3+tWfh54ocfY7hrF9RZQFSIQ5&#10;C/3iT9e9Zez5fesVCUpPlR6E/wBnuVaWGAGUlRJtOFQdSoHqB1zWdpZjbU57hoXPm7g+X+7x8v4V&#10;pymb582uyScl5I923bn+VRwQQNc3MUBEcK/O8pb77gc4Pp2rknO9zrUWrXNHRXW2ktYpdsMWcMPQ&#10;N61bsLJrCRkmQRP12r0xngn0NZs1jdeWJ2Vl/deaiNx06Zz2FY+peLb1rDUJt0N18wUPbjLkDqSD&#10;0FY06Mpas0eIUNEavi660+6gmtGEk11KPIZAcYPY59COtfNPxD8O67bnzNQnCwiXyraNm3sQOnI7&#10;eleqRX0mpeKIL6CSaKzlg3EZyGwe+enPetvxJp+m69pPlzOrCPlZIusbjoc130m6T1RyfFJ8x8p3&#10;sNxbSlJoZYmHBWRcGqcm64LPLI5KqMEnJI9Oa9m+Jn2W4sHOtOi30GPIkh2n7Sg7MByjD9a8ju54&#10;5pJRHGw5IBYckV6UJcyuYTST0LE1xpX9ixQ28Un9oY2sSuFOT0Dfl1qnc2+oafM9ncrJbSABmiJG&#10;fUdKhaFfKV1kV8g7kx932NPt5s24g2oF38n+I/j6VSjck6n4XWwvfF9nHdRvPZxv9qukVsM6Rjdj&#10;J7HGK7XQrHRfEHiq/wBY8TW8llZXh/4l0Nv8qhyciMD0xSfA/wAI6xNPJr39n3I0maKW1ecIMFWU&#10;gsM9gcZPaneI7TUfDHhqxhubWdJbK6kYSOSRt4Az/Q1LnaVkbN8q0Na403wdoCy/ZLS8vJmceWky&#10;Jtx7d8+9Raj421eOYTSztZ21sgjiiVFO4kdwePxrj/GHjWC/ktm0gyq0QyZZ41VpJCOTheMDtXLa&#10;rfanqE0R1KSRmAwjOuGxVrXcwlKU9z2zTE1TVfBq6K9obWK5YXCzRA5nUk5y3TGavWQ8RacILPVc&#10;+XJiURGMfMAdgQemAK8n03xlrFrpsKm7maCNNhRXxkemPwrqdC+IFvqoe2v7xEdN7I91IV2wKmdo&#10;46+mOtZu66Fc+lrHofh7xpAEu9HWIJDnzGF9GpR3Xsvpx710+va9o1rFJY2ttHfWkZEkkbwjysMv&#10;zhh/Fj1HpXjqKur6PLLslYy27XESREF1jA6tjkDHbqKzkuo9J8E6jcGxRykPDlsqAzdMZ69KlyBX&#10;tozX+Lcvh7R7bS5rfTbeSOYGT9ydshXPUHucdK8j1/Wn1XWE1T94sgAO2RtxyD/XvWp4j8RXfimx&#10;srWeOWP7CixWkSLuPPB5HOK1tK+Efiu9t55ptPms44FDStcLswCM9OtbxhZXkVGjUnqx3hbw/q/x&#10;Hs9VukvIIJbJU8qGQhdwJ5VQK7zwh8M5NG0eSz8Q6fawvqAEcbH5iOMh2I6H6VzngfTD4U1No9Yh&#10;l8pz5lrMrlShH8ZHRlr0LVddu7+2eXTr64kt4oG3yGMMGkPQDPT8yK5K06l+VbGt5U3ZI0NU+Hrz&#10;+BZNGu2tbeaOFFRogHkkUch8noPaqfhHwLPYR6Rf2Tto1zGgSWSWMtDcHufVc0nhbxI2rTRWt1c3&#10;V7fWtqYFUL5YUc53r3xn1rWub3UL+4trO+lFpYxx/uo5595lcDA298UR5mrMn209dDohqmm6lqEe&#10;ktoVvr895MDtktlQh1GHCsPbkZxmuP1vT9Bk1qeC18HWy3cCNKsCy7AnYADpu/lV3w7ptz4bvFt2&#10;sbuRrx1Jn8wsI37hPTNUtQtr3QfF15NczRCa9mBtndBK8SYzjaeM/Wq5WtCbyT3IfBPhDUr7R511&#10;LTo7a0uZyP8ASpHUQs3AUoOvrmuwsfDmm6L9ljutInzZWv2ZgCfLYk/fXA6n1OeMVf0vVbT/AIR1&#10;bSK6jnu5pkLSr0Bz1YHoTz9Kd4gk1xNQvodS1Yw2qMv2bkNuX1IHQYzWdWTtYcqrexn61q+nro19&#10;qKaO93Laxr88UW5sZ+UKDxnI5I7Zqx4X1vQfEFnZ6lc6Fb296u5FhmQNnjBGR1/HpWtpWo6DDBKu&#10;n7NULwblRWKiJgeuehGexridc0dryS+1qCY6Ytkw3PAu2NGYZ6ZwT6gioUW46PUhNdzY1HxXa6Io&#10;ktrWKFASv2UH5o8H7hA6+1aV3rms6xpFo8emiBtxDxPlGhB6E+5ryrxktnb38Js8zXMkaMUkBG7B&#10;z17Z9a2fFni2VtNj1C7S4s1EPmb4yXaYrxjBIzT5HuCXu33N7Xn8RaLcNDJczywz2rJHDCSAH7FW&#10;6muNvNZv9L0aRNUuLpWj2yWxZslXXqWJ6AZxiuJ8X+NZdSewg065unitT5zyLuWRH74OegHaqviX&#10;xd/bvhSPTbW11G7mRT9quZwSXYngjHTA/Ot40W+hkuZ7I6fV/ikty1xKLt/MWJWO35Q7/Q9axo/H&#10;mpa5v0vUmjZ5l2rMqKjqD0Hy4zXDeFdJ1DUtct7W2gKTu+1BIhK5PTPHety78D+KdJ1xGurMxTiQ&#10;FiqeYsfzY3HHGBVvCRjuaxw7PYfB0a2ekR2DXsakA+V5q/8ALTOcN3AIrV1DWBHayyG1nj1GABvs&#10;wkOZF77QOtcR/wAIl44dHuLNxb/Yk824nl+RJM9SpPTPpWjqun2OrSWGpaDrV0t9p4TzcRZdZMch&#10;Wz8yjnNcM6MU9wmnfVne3dw15otpfXNn9nd8MDAzBoyOOUPHeuH8TTNHrlvJeTSoJdyxTBSVXHcj&#10;04rornUrm6sYEvNaTULlhkTWx3Ek8YCj7x7msifTLjU7qxuJNWsntYI3hdHGfMJBJGzqD7iudRUn&#10;qQ1rfob+ga9cCCOa1ukuY0G3du2sT0OM8Ve1zWFntI7iS8mmDt5cqZII/Dvj1rjpdV+w6jDZyQWi&#10;RJArRICFL9jsHr65rbubqS3ZW8uyu4OJEZJQxx/dOOQe2KjWIpWeth1vqGjeHdWS2mZt8uczwuWL&#10;AjIBz92p5/GMmnWsdvbGH7CimIRyQjMYJ61HYyaBrE3lNDDbl0yPOxnf6Y7+1ct4nWOFzbMjm2b5&#10;DNANzx+59ehyKGpSfusJLmR297b6fBMNTi8qWWWNVDL80bE9j7isWxYWdvLcxszyTMGKR/KGI649&#10;c1x/9of2DfwR2txLd205UkH5Nqk849TjJrcsdaa1Z/tAe0tZGIjxHvLD1OfunFNuS+Iiz+R09lrz&#10;abcteQQOqvGUZHbO0npk+1bOk6taeWptCba42nNwxLAg+i+vtXP7oprSJbS7tpFLfP5y4wPb3qlL&#10;Nb6fqUENxemInLRoZCVGT0oT0vcd1ayOv0fWLe3Q2TXUU4kbAldBu5PJ56Zq7pk1u8j6TbGRLeSU&#10;qzl8bD1+X61xNxp63mt2FvHLCIvMMswWbKgAcE8cc11OmXdrCDGpz5hIB+VQGH8/rVJ2DZXbNC91&#10;BhpSwyyx3emyKRIj7dwxwVKnqPevO7b4arpt5e69oNvb3kVxGVigkgaX7O5HG3HbFdT/AMI888d1&#10;It7MseFdSeQpz2HbNaW+9iEK6fPHFGibxFGxVSOm1h3NdFKpKBcU1qeOW0WvajFfW1vo+ovfwRE3&#10;UbIWDRjqyqf4R09q6DRdb8J6PoG+Ow059UVCxuJSjHIHCkZ+8Pp2r1K4s9Qv2juXubmGTyTCskB8&#10;vCHuSOvPavKtU+GbpNdzW2qWTQyPslS5t9hLn1xx+Nb+0jJaaCcekXYxNL8Vav4mM1w+o2lqbIEr&#10;FLH5SzKf7rKMEj0rpdEuPDOpaGbWW8lnfBWWAudre3PPHtXE+LdA8UaT4bS0tb+5n0eCTc8cG3bH&#10;yPvAfeBPeue0maddTLX1nJbyxx7pGiJ2y/U+vvUyp3V4gqbtaJ3eoXHhLTtRijvdY1S5hhA/0edg&#10;/lD+6rEcj2NVbj4hWOkJeWuh3+nyWLcx7ozBcAd9h7+4rntQ1fQdfkFvHtt5wu1ZL1iWI7qZFGD9&#10;SK5VJdO0u4nhCreXEUp2xSNhkI6MrDqPbHNEYt7mbhK2r0Og1vWbrWNOW7s9VMU+4k2dzIy71/vK&#10;fu/UcV0nw2v59TsJU8QXhttOi/dgbfkYHt5g6H2NeVa1qV/eSmQxQqCQNixhCv4DismXVLi1vZI4&#10;Lk2sbKN4GSjn0IrT2eliYR00R7umt21vpL2tg7XNnFLhGVA2OcA59akna+1LR03aikEKtuLoz+Yu&#10;PavNtC8QR2+lLeWrWzhVImiSfofdcZx71V1bxReSR2somhgS5bascbt+7I65A579qwVFp6FOLT8z&#10;1QaxBbyJaG6mu5p1yk2wlCO+M8A1BezNbvayW+oear8oTHsAxztx7e1c5Z6teWcljZWMdvFO4An8&#10;uTzIJOMhxknBPQ11P9g6zrxstRk0tLPTYmy80M6urKeA2zqCD1q4023rsbQouUjoU1zwtb6Y801p&#10;52p3EW2fc+zOKsa3b6GnhV42sbm4kuowY4II2zGhHBYnjFcx4x8KeE10hob3WVF6AJLVkkBEg/ut&#10;j7prZ8LeJYLjTIvCcus29swgUwzSZK5H8BYc1UVY6uRcrVzg5fBdtrdpHdWGgsLe3IE09tN85TPI&#10;ZG6n3BpNU8C6LcWkOoeE9PmsNTs33iO6vsLdKvXGRhW69CRXo2svf2HkXmn6xHYzx/LPEsBuoZ09&#10;FHf3rl9QF9cX8C2Wp6LCIv8ASPs8lvJHtJPJXeML+BroVRtaEcy2Rg2yaFYytq99oPimCSRAbhEE&#10;E8RB/iDIPmAPYjNaGu6bYalphvdNurXUUYhIQ8bIcH+FyBlW+v512Oq32nLpMccmoQ3V5Om4LZsm&#10;0euSMAH2pdV1bQ7HQ7LUdEePULieIC4tpSYnVx2yud3PrWcptGnNFp6nB+GIbmzuImOlmGSLPl3r&#10;l1miPoHXI+mRWn4f8P3F8L7W55rq5uT5nN0VV9x7huOtWk8SNPMsn9mW2n3c7fvB9uY7vT5SBk+n&#10;Sus8NXTQWM0NvA7TSkh4515Ge45INc+JqtRuXT1exxbfDuG10uO5hjIljDBI3kAO5u/pn3qre+GZ&#10;9L8LHw3Htu2nzMIrkBZFY9SjDg13+rRNc6bFZSQJIZG27VkKNFjowYdK5eO1XUtZtrRkka6QFI45&#10;ZThj6k9OtKjXuiZJylyI8/074VrFD/aF79rQxYZrf5VIHYEHkj3Fdd4hXT7fwrBcWGh6i9vs2tvl&#10;byEb/gHOc9Ca17o6jpMl3p2vaelo+3YvmSsVH+64zj6UttqWnRwnRrPUtRKyR7jFLafuoyOnzjqP&#10;rXYqt1qTP4XBaHBaPa6UqPbX9ndXMTxmfyrW88wOR/fDHFc7No/iPWnuG0MtJFHytp5wYov4817j&#10;Y6ldWumG3+z6dZsEJSYRrMjeo2svy5+tcdqllo8t6zXqT2lw6/MwsPIU+hUocEe9L2ivsTKEW1c8&#10;gm+Hvjp5WjXw/fbyf4iMZ9M5wDXPy6LrNrdPb3Gn3UMyNtZWU8fjX0H4cN9MZI7JVms2Ux5u7dpI&#10;2x23hsr+IqSfw5am4a21bR57NAoIZLl5I1Hb72OK1VZX1FyR6aHnWm2Ws6j4UEM2mw+ZDkJOYE3y&#10;qenznmuK17wvrlqnm31hOoQnhiSFGeo5x+Ve9alHofh6KIXkJ1GDhYvsiK0eD/fKk7ax9ajtYbdX&#10;soB9nkBdbNZmO36HoDU+1V9iJpN3Wp43pes+ItJt2itdTubeKUAhNxxkdx711en6pN41SGy1nWLO&#10;DUYhtjNxbu/2hfdl5z7UviKxlijSXVNGuNOt5JD5MtyMZPqCetX/AAnp0umySa/Yadp91YoCjrcM&#10;sqbvXkgqfTFVdWuKnyt+90O10SGPQ/D9vYa2ktvY8obzy0ktnb+Fs/fAPHpisuS08P6ZdyhYpvOJ&#10;3GI3JVHPZkZOcfWsbVfGFxcKtlFeaeluy7TaRSOQP94sv5c1e8H6fMt7eSSWom0+ZRtCYcq3fHdf&#10;as021qU25SctkM1ca3d3ttNpupXHmEfuVlUlSP7obv8AjTF0PVNeuZYNRmtbKSIfvl2NkN6nHK59&#10;s1qtqljb2g0sXH7hZQ0kM7GOYZ/udRWcmoaRcTs+i2N+PJfDzSSiWQc9BGOGA+tOLVtiPdTVj07R&#10;NDM1xdzWtxFa2sw+UD5Gxn0/rWT4h8CaGkxu47Zp5kIZ1R9xY+vPaujaGM2wt7eQYiK75FzgYPQe&#10;9WrzSY5rtbi+jD7MGIRsRtHq2OteXHEOMrnoQi9UzifBuiaYq3W10jNweUVSzAA9Ca3tLSLSftDX&#10;M7XsUSlljjB45rQg0+0s52urOEhcEhycE+oFWbK102S3L3lqqQs3JU/e+uK5q1ZTndi9nZHjnxGm&#10;0m9hjg0vSFiJY72IOWauMfwrqFlCl1NprW+8/Ix5A9OfevoPxpo+jPpsjQ6dLLaRnkQgCQZ7Fq4y&#10;x8M2s2tWtzMLtIhzHHLcZCeny9vrXo0MSlDQeKSaTZz+n6DdyWl9cq6ndGOM4I454rL0bS/OZ4PL&#10;VWhByccuSe9fRegaNommIYZooJL6ReWkYHCnv9Kwdc8H29rqF3fWmDbSADzOilvQetYrFLW5nTpw&#10;nDR6nlcOnwzDzmsjP8rZ2ymL7o5Jcc4H1qXw1aWt5ol0bgRF3k2wJASUCj1b/Oa7G403Rl0b7Pcx&#10;yRKy7HkyduCe+OfyrGsdIe1urhvtsDQM6iIQr8ioBj5RUe15ouw507WaE06GxF5YxW9xFJIzNuWN&#10;MIjDjk9z9K09XvLqPQbn7TdSxwq37tQMHPfrV6PRIrfTvPjTyZVBWN9vTJ+96DFQ6ho8GvW1vC86&#10;xWikh5Ml3kx1PvS395mXLrzFJo86PeTtLu88hzF97A2j5iB1NYiaPPb3umTyeUip8+xEO5uOrGu+&#10;n0KH+y7NLGOWG1jdWQO2ZZ8HqR2HHetbULHUtUEpjsoYQY9sQ8s4H17/AE7Uue6NoQTXKzGvm87T&#10;BJKpcqvAHoai0yFVtA0dtlHyH+XJUexq1o+m3lmbi3voyscnyRvnJ6e/9K3fCaJD+7ljEaAkjb0b&#10;6muaXu6BFOOj6HDSaPZJ4mt78wfbIUO0RRN5bLnswxuYV2E+miRl0+ezFxA0iusUjYVhnsfUe9dX&#10;aXlgZw0ttA8p+VXeP5gPY1BrL2sVtN5DFUyCSxySf6VTqJx1BqPPzIwtXN4NKvVNu0MsTBooyQeB&#10;0P1pdPjtLjSbW68QWFzOjgo8xQgfRcdce9ZGoazdfZprk2LynzAuCcDHTp1IrP8AF2sHRIBYWPh2&#10;4m1B4DIzveM6sD/EqA/KozVYWk5SMa8rtJHWeGm0dZJ18PX8Frdpk+WDt81fV89T61xXjtmXShNJ&#10;4msiJpG221qMKmOoZz2ryqPU/EM0zyWCTRTxAhZIBtVAeoLGtHwVe+G7W6lvPF/2nUXRgYYi+YWb&#10;PzbwSCa9N4eUdTz5TlC/MrnsHgB9P1XwrD52rpqCPG6ny1+aNx0GTWHfT6OyJo+n6lqJkiy6wqQV&#10;3dTtTqT75rZ0PxB4fk+z2tp5KoXD2dpE6qpB4K7QM5Oe9VtZ8C6fea7LqJjitTO+2NpN58h89Rs6&#10;1FOK5veCjZRabPNtV1q6k1WTR9QW8iSeVQTJkFIxyAM9K17ye5vtMnjuZIJ1tDm1+0Pvl2j+LrwK&#10;9NPgGxfUSmt3lhrFske9JJkZW+ikkHHtzWD4v0nwXY+HhpjmG3nuZiIkiASbB7tnnFb88Nje8FNO&#10;55Z8PNSur7XJbOFt8Uc6O4jTIRTwce1eh6nZR6dPaWck02ZGkGAvDjOVBHv61gaL4V0Sw1eLU9K8&#10;UNCsXy3Rkj2rjP3Bjr9a6/xysNhHBNbajALW8cMJmTdIB0+92zXPV5ZTFS5HNpMp6dfz3sEsNum8&#10;LAz7VOAhDYxVOC61bUL2WH53cRq0KeYERFH3t2ewrW8PxW0OpWdrZXUJD742MZ353fNk1kanYvH4&#10;ingmkPlDdIzZA3D+Jf5cVxuylsdtLWDJvh/puq6lfzvO0j2YclpN3zsB1IHQex6V1epyQTaHHp9s&#10;skEcU5kZZnDOcHoWHH5VzR1rX9NupLKxtnjg2ZAZdzEEdT0AHtzVy2s7yPwrbzalKWMzv5zqAD16&#10;D0471M19qwoQUZXtqct4t8H6xeaizQpDAJcN5ok3decD3Arr9W0ueHTYvDy3G/zLRJJpk4LjGOva&#10;t/RyraVCkMLOsa5KllY+Wf4s9qg8RQQxzwWXnvFcXEY2rnIKnux9jVSqX3L92b5rHHw6Tb2om0ua&#10;3Vp2RXE5bZGPTPeu80G7a80GFJLKO0skbZ5wIXcRxkZ5I96yo7FpJ7aeRWuGaP8A1xHyrjggilur&#10;W+WEWF7HaTwsxeeW4l2CNOxAHP4Vk6nvanJWpNtOJcl0nw/Z3LavFqscnkbiYkOUZiOhPQ49qX+x&#10;/Dtjp1zfR6fDe3l6AJs2oyFY8bWbgfhXERW8lvPfaXJbC7guXDQPggKuedmPaum1C9XVNCmtbeeW&#10;S5gxstQ2ZFIxjHqOK29rK61JU6kZamnaWn9mxLDb6bO0huFR4p5QVQHoQOmMd64zXLi1XX7611OO&#10;2azjm3C4Z9vlehTua3fh7d6tqOm39zqkaPNFcqI0LlpAo4wf88Vwnxau/tlvJZtHFbQrcs5ZjztB&#10;745JPOKINubRpGLnBtmrpdvp+m3U81jdCS9nm82N2bdv46gZ/XtXaaSLyS2C3UUc9xJMkkA4aJ+7&#10;Lk98V59pem3ETWTeHbASWEKiW4kd90mCuNpY8857V6F4MlvNQsop9Wge3Fhcn7PBxtA6fUn3onHW&#10;7OVRs+ZnU2GlRW+tPqVncJa2Eo2TuGJkBYcouOgHcmsO4uJvCuvsdSs9Q1IXTmK3uFkzA6ngKoA3&#10;Egetb2tzLpVpuhuHcSBj5JAQSZ5I9zWFpOoXuqW9slvYxxRA+ahkbM2e5UenatFKKWx2J90YXxU0&#10;GTWtOtI7C3t7eeKORmVRt/d+5PJbPY+lct4Gg1m+j02yxIkUdlcxMdvBGQMYr2CSSW7sGuYpImmk&#10;lA2SrkPg9h36VlaHcX914zv55bVra3OFG2LZGxx/CP50qmJTpWLmrpO2qOI+H3hJvBPxIsri5RZo&#10;712t9wHzJuGc59Pau20iwntrrVbeC4ktkimkXeq8MpPK+3Brr76O14uZo1eW3O9Cf4felmPmQXMM&#10;EUbJuEodRjcW+9k968ypV59TZWettzkJNJntbO6t4y9tdy7Wik5wmOOMc8j0q7ok0KPaOQFcIyu/&#10;8L+uK07q4RrdZpG+ZWCD/Cudmi3awlrCrAwp8q54B68D1OawhJyTQct9Tclm09LzebeMiQHcx/hO&#10;ODWh4deOKxNxZzx3oVCspY8E/wB3Hb3rlNXmd7G40z7My3EkJ5yN2R7npTPBsN3oxS0luY47x7Yu&#10;6Bt67x/C1aSptQ5hSex3mnrpf2qO48kyGY7kI/5ZsOq+3FN8V28ikGzVTHkFmdsDn+tM0u8tLieR&#10;UjFvJLCPtESj5Tz99Sf6VevTJ9nKNErQqQFY9+OOP60ruw4tXOfs3uo7a7hVllkhXzApHOPb/GrO&#10;marLMkbNHZqigKFKsWfPfOcH3rD1y5n0/V4oxFJA06YWYn06KR6Vd02SHd5Vw3lRuOXBB2P3X6d8&#10;1StBjnTRsTNFFD5lywfcclBwwxnB+gqvZajHMsTCAlym3cRgZ9RVqKSxuvD0s0sPny25aMFR09/p&#10;XIW881jeQWv2hnebOAF/dqQf60pWsJp2udzBkRyKm0kqMlud3/16Bk2a+Xu8xXCtj+6fWqOk3Hl3&#10;5CyBY2X94hXlK0oU8tLmEsS0nTnr6ZrN6lRMqeLT47uU+SrzfdkbZ95SOB71yNha30tvcFYvsiRs&#10;yoFcYKn7u4V1csn+kLazqwDHaxUfdce9WIreLaMIjn7rELy3uaqm/daZfN0Z5L4mHiAvbSx3llEh&#10;RZEeacLsYHGV4+Y+1bPgzU/7Vu1g1RbMyyrLCksBAEhxk5A6HI9s11HiC3sfIinm02K5aEtGqgfM&#10;uOePQ1h+HY/Cmnz/AGyzs1j1P7aWmU7gzqe4HTiuyC5qZzVFBSTRiR6b9gGs3ckYtp47WRVaI8YJ&#10;9P8AOa5fVI911pbCPlmjAYg4X1wB1Jr1HU7Zj58KsJTLMrMwxiJSfu1z3ibRL1/FaF7VIrWARtHc&#10;d8gc4HSsIztI6FFSTPJ9faS31m4uGWSRA3KK2Gx2yfWub13QZ7+7vW0tZGEXzvH5ZDKD3J6GvVNS&#10;0KzuNds1YGSeaRl56euaw/ENtPBr9vAsVx5M87W8joDhEf5dznoOcYrvoYhOyMJUep5p4Y1a+hsr&#10;rR79i1orBljf76N/s/1FM1yP7VM00kUUMEaAqEUIhGP5mtTT/DU0gv4bia4hKzhAyRbsuCRyeoB9&#10;aPFdiYNPhWKN/KZdpc9WK8Mfr/SvRUlzWRxeztI5SPUZbeMRiOMA5ZlA4IHAH4inX02nX+nR/ZUa&#10;1lUH9wWyr+u09h7Gobq3k3rGFQHA5JyTnoPYVQNjeZKx5DI21o+9dPJfYyVN7o6LRrkzxWbXVvHm&#10;1Pky7/ulW4XNIs6295dW8RB4KDHce1YUbTW9wYZtu443AHPA/rWwdNnkcXcKu4udqQBf4ie3+eKy&#10;nC244JxZBqsss9ytw0aoQgIVVwKdFqDSXn+kmRimFZw/zfSup1Lwbq8Bsl2R3FxNCQttbvmTcv3g&#10;R6/Suem0u7tLNJr63dLuO5aKWGVdpK43Dd/KlaMomlpbntPwA1aO41D+zJJWDb90RboeOQf0r2fx&#10;BPG7hZIgWXbN5g6/Kea8G+F9tpd7dfbtKjurVrVVNzvQ/upD3Hqv15r20axYwWyG8uku5EzCLa2j&#10;bdhu7EjCrXzdeg/buy0O2nNezOhvLuZtAU2yhTGwkimYcdOQfrWNaXqy/wBn6nbyLHbTSFbuM/MU&#10;YZy9ZGpeLW0u1NvbXFo0V3MsEb78tbSfwkDuOx4rE1+WPTNJ1KKTWnS7mjDXEMbrtY93BHKH0/Wt&#10;4YTmikzH609onax+INKtddNnaXzzSGPKtuBRQc43HsP1rz3xz460O2neS3nkttaRvKWTcfLIPH0I&#10;zXM+HH8S3GmPo3hqGCVrcf6TfXhQkZ5x68j8qzNT8D69cajv8USQvZW2yVkifG6Inko3Rv6V10sN&#10;GDMr1Kl7vQ7Lw7HNrQu9N1QxtrNvEy3CkgLKrc5HbpjBqTwbpNhoco0+OyaaObclxPJH5jxBh94N&#10;04PT0rh/H0OqeFdciubG4uPsN7bCFDLMsjGHphtvQj86r6J4rW1CafdXU9rptwrRedH93cBwxJ+Y&#10;AntXeotK6MZOVPRbHonirxVpunQR2d5JFi2BjUso3EKMZXHYj9a5Lw1e+F5bS5sZII1S6lE8ExX9&#10;7jOc59B6V5jr+sz63ezzySCQxSoqRMCTcY7DHQYqhrNzfyXLXoghgjRvmSAnbHkfcB/pUSoOStcT&#10;52tGe9X3iLQ7qRBp+sWkWoxJlEljJRhjBU9Mf0qPT/GWk6dFLDNpls8F2vmFI5V3eaP4x2A74r5z&#10;t1vr4hrNGkZEIcj+EZrqfB13BrXiq30vXZnto3jbYBGAoKLnkHoTisnhnHqS4y+0z23wf4osrydL&#10;e3u4oru5cbljj3RsR1GfX9Kqw+G31XVJrmXV5VvZL9o7VduYGcDIxjkkD1GK4b4i2i+GZ9Bv9Akf&#10;zpYkeMA5IJGSML3rp/Aus3V9bx6tZ6fcQ6tcXhSS8YgxRMB02dVY889KFFxXMmaLmj7y1R0unXWp&#10;aJqFloWpacwvySHkeQBHQH+Ienoe9alrJNpHiCKz8ye3eVTPCWfKSIxwYyfXuPas3xFNLr7302qQ&#10;yRyWlwkNrOzg+fkcE47Zzx7Uy71W8srmNNUtT9jiRIhKQCGf1U9jXLOVwm+Z3OgvbuZbaXSxIGhh&#10;EjzTMmWQnkbfb2rQtNa0SOS0tNXhmu5pYxJBxhl45BI4P+NcZ4zl/si1sI7ieVIruaR2foYhjo38&#10;xTvBsi3Ph9ZmvBdQ6d8kZjGGZCcgnPYmo5W7Mm9nud5bSv8Abr1reM3dukyPGhGQE9Cehx3qX7co&#10;lctABJvLJGSQGyeqnqPWuW0XWJLaylsb1G+0K/nokLfMVPbHcZq/Jr2lzwXzTW0k4sgCWiOx4WPq&#10;fT1q15D9rd6nR372+rSvbPp4vraRSpZpCBC3qB69K5HTvBuuafrXl3GpX1zmRjbushYWwxkZ9gOK&#10;veHPEekXFh9rhkt7P7SxPkrJuWRR1XnlWP6VreE9Skvo9PuZLcaZukaS1TzPneMHALZPr2rRTktj&#10;anXSWup5/wCLNUsl1oWF3e6hZC1Uq1xsJaVj1JXjOfavKfiZeQ3et/arTyv3Y3GaEEBvQ7T0+les&#10;/GDXtNe6l1C5s0uJ7iTyWCkiRSvBO0dcD0rzybTvBMRSa4juJLeWM7GUkZk54Iz19q7qLUleQ5VI&#10;t+Ry1v41kklhtmheWCKIK7A5klY+tJ4m8N4jtb2zVla6UutsW3NEOuGI/OsS7hbTLySbT1VQwKoJ&#10;VyVB74PQ12+peINL0/wzDa2MULXrQhZ5M8BwOSD6mtfZqMroiLjDYf8ACjW1t7uPTzbwyebC8bPK&#10;+0YPXcB19ie9X7rxnrFr4iutLtbyS4aWWNIRIw2NjjDE8j868ttdcuEnlkRyhbhhGSu9fQ46j2pu&#10;qao0kxnhAjHVeOhPpSlSUnchpyZ7roPi7UHe62yLhZdknknfhicEA966HVdDh8Q3Mu3WEFxYRBgq&#10;t/ERkDHcmvnXwbeTrfw2tnqtzp0MjqZWDdW+lemeLNSj0O3OkaTqnm6bcTxvdTxr++3L1+b+lZKi&#10;ovQuN4lnTdZ8TaZHHNrDGGzh3qJ5gflJ+U7ce3FWDayW+7UdI1GW7S4RsFiWPr8uetZeh3I1uG1h&#10;vI55EuLo28KuymQg/wAcmTj8QKf41nOhq+kLHJDf2UzPE2cCOIDGTjgjNZSjzPlLjq9EdBPqn22S&#10;C4hkuY79beKEoyAq3dm46Hvim3mp3un6xJNDAjpDCIAYkA813Hyq2egGenWqPgWHTNVWDU0eVtQC&#10;K00M54jbdglMdj1+ldC97CulbvPmBkvW3w3USgyKWG50I5BHargoLQpQ11PFzoer6jqhjk0u5aSa&#10;cjzo0LJ1+YDA5Ne+/Cixj8N6Q8H2UPPkmLz12iNOm4g8j8ao+CtPvF/tTUPDWpeY8yyJBCX/ANRI&#10;3U7ScE47j1rptI1tdL0Oz0LXtNhDuivMw5ecg8rnuD6VNWqmrI2lKNOOh0F7Jpkolukv4riMMizz&#10;RfMFyPvZ7kVDYafpdp9osReJcmVMxyxuDuU9Cw6rVXxBq9gYJtJsTFppIGbRGQPEOu3Fcjr/AIss&#10;rafTbdbdFm+5cXMA/eIAe+OpNc8kuhy/WHsjq9W0m0huZbfUJrpgYjbwhJNwOOwPaud+HugXNneX&#10;9reaHPLaCLfHekeXHnJ3D5vv8dMVPf37GXzrJDco7/6FbR/wkDGOc+/FbX/CVSa/HLo9yZ4wtqPL&#10;8zKyQuOCpHTr361pTqWT0KVTyOc8WeFYbHSReWULXNo6SPIu4J5IHPPrn0HeuU8O6lqFppUH2mG4&#10;mtLuPEWItscYBxw56+9erWs1hJaQ6bCss9xbxHzUkIwxHBI/vU6O1XTAi2uhidcEmEDKRjOec8DP&#10;WtVNNe8i4tdT578f+GdR1C/kisYoltY/md+o3+u7vXmmu6HcaZzNcIATwqr976V9g6hNoWpaYst1&#10;Gsd9NKYjFE/liMEYA29z715H8cvCpvLfRYNJjJjtomi+WHAHOTvbHLds110qkdhO0nZI+fLdzDdA&#10;mTETZV8jPBq5DZ6dLb3ElxeGC4RwIYRET5vvuHAx7171oXwR0KRtJXUNWuRLdRhbowRrstpGHyli&#10;eCo/M1Ne/Ae0k1C6C63DbxW6hYw4P7xh1J44BrRVafcPZx/m1PD7XVtSs7Ka0tryVYJCpaEudvHo&#10;M8fhT9X8Z+KtQ05tIvtcvJtPOGNuzApkdB0zXcXvwi8TXeqakNE06aW2tYjKpb5fNA6lM9QK80ut&#10;Nube9Md5DKChwykYwfehQi3dEyoyKEEpMjK2Tk/L2A+tdr8RtHvtPtLS5uEEdtJGptJSOJjt5we+&#10;K41bK5klkaOPeqfM+P4RUl7cz3EMaXM9xcbPlTzJCwQeignA/Cr5WQ4tLYdPeym3W3ViIV+YA8kN&#10;jk1faS1/syCaOByR99nAGfoKzI5FV0Zow4HVW6MPQ10F9pTw+Fm8XXlpFaWd7I8FhDGuFkkX7wUE&#10;5KgdT2qZLUXLoVp9dS1to30jULn7RkoyOChiyOWUjrnpW18PvD/i3xlqKeGbK6l8u5ypSXiPHU5P&#10;aq3wp8L3Os6qL6fR73ULC3I8xLd0Qgn7ufM4Kk8V9OwXbWNnbTW+m6dZSxYMLW90jG2O3ayv3Gev&#10;PFZSnGn01N0oU1zSMb4c+Frbwxolz4d8QaNYS3lldo/25wBISR9w9iF9R1GK7WLxXZ3mo3EDCK6N&#10;lb7vLxtM4BwMNn5se/biuYt/HNrb6quhxW41W8LjNxCA6PIRkKCRgmsTxFPNDrcRkspIdXmRnKqf&#10;LWAA8x4xg9QfSue8qmplOq6j8j0XUNC0/wAR6fZveW+m3FzcRlIYRGcRRbt3PPrWPqWlasusajoG&#10;k+HYbUxgGWCJ926IDqo78c+tUdK1jXLSXS1ttLni1OYgZf8A5bL3IxwBVDV/iJqy+LTDc3EFnJHK&#10;VllmHCr0xvXnac+9KLls0DnJaD7bRtF/tYmVl09Xg8yPzFKtO3QqSPu9OM1PL4XTVPEmnLLcJa28&#10;StDbsifMzYyVxnPTjI9K6GCKxk8BW+tazc20j6hKVjZnBaBcnaG7jJHHFZF34osrLTzZ395FiBl+&#10;x741AYqw5JHIzyM8VtGpyDlUWzOi8LeHGGjS287xbZEYrbzz4AIyEZVPc/Wqet+EdFv9OP24taXF&#10;rC0kqbP3ucdOTz04pth430vVNVFhCGtpTMP3EcJfa3UDLc4z6VZt77VptQabVdRsLguHDQEgmPj5&#10;CT3BPWueWIZPtJN6HN3vhexjs/tmjXczfboovNtHQ71AbB5/hNZes+HLy8S+uvCzXBuLbfFcGeYH&#10;5APbg+xroBqlqWiluJ8RyllcwLlYsdS2OvfFULeFtFvI7zToXSynmzLgsWbnhsH1FT7Ry3KUr7nm&#10;2heIPEHhXUphFttLpI8TRsNzMT/CV+leh2niLS9al0uO+tbdWnC/aLhtwZXPt0PTikX4d6L4g8Wa&#10;nqT3V5YrJmUvjcqZ7sOp+gqW08J6fpXiBLHW3nu4Pk2XCPh1Uf7P09e1dLlBxuX7OOjbGWvg3Q18&#10;Q6vJPNNOv2lDaXFxNxLHgbhs7EHoR2qDxvZ6nq2kXWgW+npN5ZP2dgApjhbjO48DGK6PVNMm/ts3&#10;Gn6MElkz9imN2I8Afd+98oOOa5pvDWvXl2trrWrSQ3UkjPdkXKttxyo2oc49cZGK0jJNq4p8zW+h&#10;5X4H8MGfWJvKMM72cn70zcIMHBBPQgn866z4XxjQfE+s3MkllHBJK8O1IxKwkzwF/ur1HSuk0/Ut&#10;B0+xuLd7RLAsfLuZ5VxGw7t7nIGKd8PfFtrJq1x9gt7dhDGwkuygOFLAbumeeK3lU5UyVVXMrHQ6&#10;vaWl7LZ/aLj+zZ5WEixW8IQsQQVIz1B9Ks3moXg06b7P9j+04cBXbDBv933x1rb1k2l5JJDfT/b7&#10;vyw3mIu3Yvt7YrE0JtOs9NvIbWITanj97M5BAiY4GfQ15dWu5S1ehDmpbszdNsdY16wWPUVeCKZE&#10;jE7SHDHPOADhlHoarS+CZdP1GWKCSz85gZI4kLK0m0dVPRCfSuth1TStP0pWmSKCBYRHIVXcRjnO&#10;aqXV/o/iS1W80u/mheBQ1uUI2kDqCOtSqkdkDqRvaKOO07w9p8UrxXFheBDG5heOYqY5CDhiB6Gs&#10;rR9MuLy+W4kmaR7OVRJ/fjXH3wvp3Ndzpc8s+pSLJqELRoAjKRj5sfeOO30rkfF/grU7uMXnh/UB&#10;co0xee0JMZcY5w45xxzUx992LjNyauP8e6O2nwS6nNKgvGRW0vyNsqzknDqccgY5xx1rF8IaoqoJ&#10;oYZo9QVHZ9hwkgx1XsvPWp/h14C8YXk0kepeZpdrcfMN/wB51zyik89O+K6yfwhfaS1z4fhWNLX7&#10;R5kCqwZOQMqznkZ/ma6KtKCjvqU4cq95mLo9pGskV5r7oJJGDxFTxknn9K6+a68N6loracumW11N&#10;narFDvDdzu6fnXN+J9CWKBJ7fbIyyYNtH0XA5/WqfhLxDO+qzaZeR/vGwyqoAwPQj1rhtJPmQm+b&#10;RGpd+D9J1fzbGw8ubyFwkbTAeWQc4yOmeapajpuk2M1laXIlnkLlHiBJTOMqoHt6jrXYyeHRe3E9&#10;xpN/HpzsF2AgYdR1X35z1rM8VXF9DbWOiv8AZ8pKJUu2QF4yxxjcOcYycGtZSbVjNt9zl7Oxxria&#10;fPPFE8+PKaUMvPUYOcexq7qGnyQ3Re5vAEgRlPTt1wT71k3uuxtqyWN3D50zS7Y2ZNqgDqwqPxDe&#10;3qXT2M0sclpcHEb+XuLH0yOVP14rDld7C1drI3m1yWbTrG1sAJoWY7ti5YA9fc0y01KO+kuLW6sJ&#10;4YLddy3POOD/AHR1qxoltbJpMVrcCK08pT5t2g3PtxxwPes/UP7U1WKxh8KC3Cwk+Wgl3JPt5JYk&#10;8E+9NwTWg1T1tuzr4ddeG3lt7hI2im2AyL8q7exB9RWjouqQzXVwWs18q3wkhkPMS8DP19685udP&#10;1LVoYdWHl6W3nmO4RN0rQMF+8UHBXPcc1v3Q03SdMttS859R82Hy9QjWQ/P/ALY9CDjHtVxjbdjl&#10;DlV2zuVa3k3TJqjNawzEFF3bT7A9qlurHT5tClOqNOlvOMwSxnnNcdJJqN6Ba6QkMlq0Syv5RyJF&#10;x1x1BrftdI1qVtOkubmEW4iEcccUhAiHbcrfrVa3ISdmyFfDuhvpTWohnurL+IZOef4vce9XLXwr&#10;pmmq0VnbQRWM0AUwOoMZf1A6qfx5rH1i/wBTsbl7OW7juiz4UW5x09M9vajUtfvYoTDe2bwfulCx&#10;yj72D1yO9V7Rocas0tCb/hCtPtY76ZbCE7sJtVBht38hXm7/AAfOqa3I0N0dK3Tb/PTc8ar6ZHIN&#10;ep6P4guhYXN5NbRPhsIJFYEgdSB61rv4ksGsEaYZa4GxljOE4/rTVazv1L9tb4kfOF38HtVh8ReT&#10;qWrJFYMWMFzMCEmA6DPasl/AMbai1gS9oNzEyv8AOremOmRX0ppNvPdmS3uLk/YdxaOJ13YPtniq&#10;WuaZpeVS7kgCmQBcDJB9TitfbSb3K5o6cx5Xo/wt0yHSopv7Nla44ImKFo5T78/L+Ncj4q+D+pTR&#10;XOsaVY+SEf8A1ULP1+vavpnT5fDsGmBNcAu/LIKB5XVRj0xjP41wHxku9HvLy0l0rxDe6fYIN1wL&#10;dsOmOgGf60QUlK9y6k4cyPFbPwT4rhSAyWzw+XEI5EimVWYHqSa9E+FcE+iRXOl3qqigl1Zbncrj&#10;vwPut+lM8JW0WtxTtpGranERIQr3For+cv8AeDdj05FX/wDhEYI5xcaxb393dRHcLlWZHA9yMZH1&#10;rsaujR+6trEV34i8O3MDRafo9nqESSEFp22NGc8gkZzUeqbvELQf2ToGl2s1ouFYXRD/AFXOM/jV&#10;jStHj1nxPPJpLQLHJgzLAIkkyB6Hkk+1aC6aNG1c3NhKZpWGy4ivowCo9OOp9xWPuxYowfKrsw9N&#10;uPEelazs1S/aPzF2mO6G4Rv2O7BCj3otb7xLPryT6lc2sVvbMcMtyjQuhPTcM/57Vpa1NbxzmzuL&#10;WOS8YCaAiJnAPbv0+ual8NtqmoWTxaz4fgilYkRuyL5L/VBzWiatciMfe22MrxL4djur3+1dCtmu&#10;zDmX7OqxyRSLnk5XAP5VqeGY9Oh8LXjNoc3nZIKxx+V5BbqVB5qPXLfVLS1c6Lo8U1xax+ZNa2Um&#10;x2U9Sg/DpSfDjxtYXwuLO5iuYJpFKPHcQlimOeeTxWFWb5TWitWirf6aolWJrhZk4LLGpDH6k12/&#10;hpIIAw+znckZ5Y9vrUV//rIZD5QRW2MVBGe4ODUoEcUEqrL5sjAkHbjIxXl4jEe0SRtB8tzIt5Id&#10;Sku3H2grLLw0fy5x0FVNf8MXKn+0tJ1K4ac4zGYwCn+63+NTwXi6bamVd2/nA2/K31/xrl/Evjae&#10;y0gQ6jfRWVxKd0fkAsWGenHenRm27JGbqKC03Og1K41jXbCI6mZZ54I9nnhFjlYDscDBrMurZbnT&#10;5LHz7w/xDYwWVT+Aw1QfDv4neHLXUU024XVpJrnAM9yUZIm+g5Ir0TVdJ0e9j+3wbfMxu8yzlG1x&#10;3+jfSvQhLldmErONzzPRNbhF4/h3XL42SwJvjlki+Xb7t1zXQavb6VLZRNpuqQ3lzsVUKXZXzEPb&#10;a1N1240DUrtbLw7rAa4Cbit0wMgI6gccHPY1la1cTXKu0lxpwnhiC5k0ry23dg7KB/30K0d3ZxIU&#10;k42OcvLf7dfyWdsJrKVcl5RIY45CP4WXpn3rNg1aW31JtO1LXrjZCu2JCHlT/d68V01h/avmW8mp&#10;WohSVseZGfNRvo+MGsXU7fT7nWpY7u3uGSTMUlt5flv/ALyseM/TNUleWpEouNh+nxaZ5d1NJqTW&#10;KsQQi6eZVkPbKgj9ahg0vV7uVfspAeX/AFTLD5at/wABBOKp3WlaTYBbdtW1CzldgkQ89JG9ge35&#10;10S6Zc6K1u95eTXCSp80IcLIy9iOmPrTl7quXBK+uxxPi7w7d6jfw2tzqk3nQr8kdxcs8an/AGd3&#10;3a57UfBup29nHlSY7iQKETd5W71Jziu6t9XsYtSujb+DLzULdTukmvpG3gfgcVzfj7xJdTRwG0E1&#10;tbZGEWUbQPTb1raMna1jlnaPTc557bU/C7PY6tp0yM6krvBUfVG6GtSDxhoR8MvZwXl/pt8ykPmI&#10;ybz2wy4wPrW1B4n03xZo6ab4kuJJZ4IfKhAYJ5S4+9k9a8tu7WOG6lhWdJfLYhXTlWA75oiuZ6hV&#10;WvKtmbuh+KdWstOeBYrC+g8zeRdWqyyKf9lzytW7/Wbe9YzxadHY2064kW3X5kYdSQD+tUI9ejNh&#10;Da3mjWshhUqLmEmORx23dmx61hPPN58jDcgfsOBj0PrV8mpLfQ+z7e3mLySOjxoXyGOMt3zgVRNz&#10;qUzPJEvnwRPgKnoO5rpJkaI7e/fFNTy1gmiiiiAIzgpwDXyt27I9a6sUoblbtf3oOMYGf4fwpuy3&#10;vI2spISYsDKjjn61Jpxjis5ZGwWJPpnH0qLS5jNcTSBSgxnFRKNmHPoJqU0NvZG1vJGMHmLlhkdO&#10;gOOtZWrW51a7kaGZFYRrmTYQp/rmte9aF4yDsDuCRg9fQ1Bp3lxW6QvtLk/ePX61am7WFUje1ype&#10;SWFraeZcyI07pumLZycds+mK1NUkb7FbXqOir5Q8tQeFGOMVzmtWyXGrNBJuCydXc9vT2rSjtg4h&#10;hiuAkaJ908gegpS5rmSjyT02ILDTZru6NzqElpNanBSA8tn1PtTZbOO3dxDChhV8kqQAn0xwKsxW&#10;+5yXiZrdshm6KfbHWq97C9nY/wClwLFatMHFuRneR0xit6UXtc0TutS1J4g06ydILuG1nTjy7czb&#10;ix/2jilivLdkk1C9jRWY7ljiXCqP7oHpWB9pupdfSPTY5Yo5UJnOwKF9hn+dbBgnmQQ+XEUJ5Z1z&#10;j3HvXZPljFI54x95robema19ps1v2gSOPdgBI8MAParD+I4JlO9WBI78bvr6Vzd7LeWlr5On2clw&#10;AcO5HTPf0pWjkZVG4KNoBG3Jz/hXLN2NFBrc1tT1JJLFJJVgto93ySQ/vWf3PtUZuIrFImuWYhwS&#10;u1eCSO4qF9LAs4pFQMgJGwNj8sdKsNPELG3t3ZvMJKkHsB0zUzi2kzRdmMj1GTyQbYspU8vJ8xI9&#10;AD92s2+uZpmMDTNjurHOT71Y1l4NPhVIeJ5jyq85rnp547X5p5SZHG7AHQentWUo66Ez0RH4huJP&#10;7NYeYFaEZDBsFfw7mue8JarcX19cKZpI5kg2NeEgySK3Bznr9Ko+IdUh8/eQtxIvLJu4C+n1p8DW&#10;pWHUbZorEzjaArblI/ujNethIcq1OPEPmVluTa3d6tZeDf7Hs4kWHzGRjCmZJT1Jbjg1R+F0fhuK&#10;zu9U8RaPHey2jFIrdpGZpn7Hb0OPTvUPjHU/38Qjvp3d0LMUAXce5C/41yf/AAkiLZGzt7fdIGLB&#10;95Gx/wC9x1Ner8UTnqJtJI9o0PxBpOrWd009lp3hm1teZLkWgDnHUKT1b2p+u/EqGCKBfC95NfQz&#10;ISzvCA4XvuUV8/yahc3UUlvcO37zDbi52Lj/AGe5qLw7qUWk6tBetCt1DG25raSQ4kPqQOw7Vyzw&#10;+tzPle7PetQ1jV7zw5Jc/Z44reTEkUrKwMLjggE8kmvPI9E8Sa7qb3k0TG2gCtPOxC/JnG4Dq34V&#10;a0bxq2uzy6JPLb2kmqXK+XPLG0gh9AcdB2FdprGtfZvEFvo815YaffJGYzdoh2OMdlHTOM56Vin7&#10;P3bHRBwceW2pePgPTrLSbuQJqepuiI1v8vlRybvYHJ5qZ9Fvv+EIQavpv2e+SUxxpJkMi54GO3Br&#10;l9D8R65deNIfs9zNLaxllWXdw+OO/QV6JomtXEmjXiX0sAlViyNGd5HuTXPVnKNjop04xkk0Ufhx&#10;4eOmylZFCt54kZW5ZMjGB+NP8dwx2PimC8+xxS+SC+JOhYnk471qeB7oMLqR4XWSVPM85jndhuAc&#10;9PatLx3ZrfvbeWoZSvXHWvPqTftNTqo8qckc/wCdqEdpCj27zRzlf3ZQEgE/eFdDqNoW8JXEO1GO&#10;1gpYdMjpWW1ncyWSxiSVJQ4HLZxj09K6SztUk0qaOWRg5BVQTn5qiU3ZEpNTUjmvB1nLYaSkFxMk&#10;sjjDPEDhvTArS1m1j+0zyeRBdSx24jjaQ4UOvI9z16Vo6XabZ4o4iGkVMHPQNjoK0HtY7qMwzRh9&#10;jDcPQ/hUyqO9xxSi2croVtcsTEZpIo5JGdsKMnP8PqKt+K9NFnZtNp+mxzXjMFjEzAl29Afeurms&#10;Y7EIiRiV+N+3lvwP0qvqtnLcIm2YIY3LqMZypGOlKL11EmkzkbDQblr6SKOa4tJLq2ZZLlGA8tsf&#10;6tR0AHOSOa56PwyqxzaoL27tGDBAsKhd7Dglm6j1r0uW1uNN0yK4iImkU5VoxxtPXj1pxsba709R&#10;MAAzcg9znv6Vt7TkJjK71R598ONJu7PR729s5LqCIzMZTJ80kzA/w+inrXPfEW70ifULnd4XS4u2&#10;QlJGnYkv/eCDtXrOj6ZLa6zcLuxYzfL5Qb5j/tZ7Uy70W1t9clu202O3uERTHeM+HT1UE8AU6VW0&#10;uZlxSjzI8F+Ht5rf/CwbRb6xkh+1W00W1wVU4QkHb611PgZvEP8Awm32nUI9sLwNGu5hlyCMHGc9&#10;PWu78UXb2etabcfYmup5rnc97JDumVcYC7v7uaxLWxgtvigLiKDc0cDF5u24nIrrqTUkc1SjFptI&#10;7q/sZNV1IWL5ijjVGR5FwG+lLfeH7BNQgb7RIk1rbGLMb9Oc5/xqwtxJ9oa7lfzJE27UB+6M1Q+0&#10;wzai0tw7Jl2eXaeM44z+lcCq20NoNqJk6+JGntZAZobiDGEBAypPUn3HOK0TdRJ5cebh7ZszKd2d&#10;pP8ADWRr115k5usB5UHmBc/dJG0A+pxVewm+0LGlwsO8FZsCU/Inp9SKzldoU5K52sCi6s5FLxoW&#10;X+JuSvt68VOEf7JEVkyI1MeABj2Nc2+oW7oq24eFrf8A1a/eLIeozWrpU+7RJUR455GIYAn044Ha&#10;ueHY1T0Q5YVe3NvMU2K4bcOoPfNYE11qem6zcXRicokDPb46ZziuhZZrd4XudpZ1WSRAPzB96o31&#10;5cXF5NbLb7IZyR5jfdweMV0UkoSCVmtTnLy4lvBFqMk22edSGI6Y9SfrTfCFrHPcXoRbiS4TdHIy&#10;NkqT0OT2NQ+KFm0+d7NrSQwBd2VXaVX29eau/DuXT7e4l0+08yeWRfMc+QYl2Nzhs/eNdc7OJDi0&#10;jUu9M1GawhliRxd2p3RckeaO+7HSu30i5W8s1S/t2E+wLJCg4GO+aisr4tEkFvGsrcorGPlfZvp6&#10;1fSNbc+ZLuSQ48yM9eO4rmUVYcraOxyXxB8PXGoWyXFhcDzbOQDZIT+8ibquf880mjWNuwuLFoSL&#10;TgJkbjtxxnvnNdLcSLdRSwchJAQexA9KwYUXS5Fb7c5DAxupOCV7Nk+lKzkaOonE09MZbeQWjIAj&#10;xmNweAD2rj/Ecc1sktqcAxyFopAMNitfUZ7qG4ikwHErBcg5+hrP8aSvczW1xANsgQMyDHzY6jni&#10;oUXfUE09Crot5cXCwv5rrLH8r4wM54/Oupsp5IYd3zBfvHd1PvmvL9dvZdEu1uLaSWNnKsxJzlWq&#10;zo/iq3aC4kBuNqH7rncQD1ziqcXEzfus9BvJY5oZriOJg3lEhFOSXHv71Ygm+0WdvIhMQYrJgdQf&#10;SuZ0e/ijjNwjIqHLsDztx3P1rUt7uMWAlhlzHISw9Oa5k7T1NviWhpadHJbXLrM4kHnmX7vIyOlY&#10;d14fsNM8R3OuC7DSXKqpik+7GQc4X3NWNP1WL7XfxSM0u0qCz9iQORUl/cB7GW5JDMTtV/f1xXfS&#10;funK272MBbiWTWZ1mhZVbazleFz6H6Va1zULZ9RUrcQuCwYorEtnGB+HtXN6LOt1qCRjy5p/N2uY&#10;SQqnvuB749KxPEV2YNXuLmaMNaLMAoQgkn/ax/KpnTtsJOTZ1NncWgvI0jSM3JkIjm7qTSzvHcaT&#10;fabJdQIrTbgqckbGBUsPXIrn/AUy32p/aGYJCrt8zDhcdMVe1LwrrFhdC902dp4JXEkkgjxsQn5j&#10;g9SKVCD5rroErtb6lhfBem3sV1eQ310j30+xoBGqqB94HJ96o23gSxjso/D+oPGqieS4jnkBwxPU&#10;Z7cfnXSKbwWzqZUi8wb4TK4YThVyFX+63Wkt9YsNX8MWt265YsyzQXP7whlONzHpj0Arv5pLUwU5&#10;N6mDafD3w7ouqIbTS4790Q7TOnnRtxncM9PTmpL7wj4IuPEi32u6T9ka9jWOJrWfYkEmOm0DGTWj&#10;pmsa7ZX32bSY4bqCVnUZkBJH8Kheo46CsPxuQPDdrJp8Ej3El200qKuSrIMnPp6Vspy76ke1m3uM&#10;174V+G2gWPSLUW8jwuqvOyyCZ88ZY8g1g+AvCktgbbRzfIklsWTUt2BuRuQob0P9KsP4qvG8R2dt&#10;d6TIZXRM+RLnyy3fjgVvXVvcXF3d6hpzO1wB5UxlYeXIinrjuaJOdveIlUnPSSOXg0bUrj4s2qwW&#10;0w0+3i8uKSVPlTJ6qR1/zmtvWvhy998Ttct9RuHjsNSh823cKCGkABHXp07V18aR6XdWN5fTvLeX&#10;xWOLch2Ivt2BNaWp69t0u4ddPeWa2cxvEkDMhZT1Vh0+lRCo+hXO4y0RzXhDwha+Hftt5bXU1zHP&#10;FuvoGbBOOOnrWmdS0+806OLT7GW0gEbefJJH87qowNjdSK8x/wCFkatH4tlhu9Ok00arOoCSZUqB&#10;3UkcZNa0WtRW2q32l293KwO7yEEm8pnGSznqCar2bvdoTlNN33L3hjQPC9091fSR6rDdG6228t0u&#10;QSBkgqOD061Z8Uato0N+NN1LTbONr7a8FwsQLHA6n3HeqUmvWEkNpotsmoOnn73hX7xlA5Ck8471&#10;X1/XPDF1awL4nuIlNpOJVSHiUrghl39j6/lWvI+pHM7+8YXha81PV9UR4TGBJKYXnVVBlK/xZPXp&#10;j6Vr+IoV16OCa61cwvprstx5rfJjqM44HTpWt/wi+j6le6Ne+GorOx0zYyBm/eOZD0G0Hk96zoLS&#10;zi1DU7jVNNthZxy/LG3y4kXh32dwOuKxlvdAoLmumY3xGW98VWenaf4ftfIaW0aXcwEayIPT3JH1&#10;rxq88O61a6//AGHexPb3JdQwbJZd3sOvHpX0w1jrV9eQzeGZ7ODw9NaZ8x3WJXft8mdw9sUmrW07&#10;58Q314kWo2VusdupUCeBQf8AWgkY59xWkMQ4KxteKVmeNaz4KvvAZ03+1BDJqz5uks3/AHm6PsHU&#10;cjPoawbvUtC8VNrOqak0WgvEF+zWFpCBG4AwcZ5JPp2rvvEnhaLXDfz6P9vlnbAmu7i6DtcE9Tnq&#10;o9M15B430FdB1i406O8S5e32B5FUgbyMlRn0rpp1FU66mW+sWM8IPq0uo3tlou5BcWsizKWAbyup&#10;x/tfSp7C/gW+jlmt/OuY2Vd7MSQq8H6n3q54MtLW8N5rWn3lzp81gm2RUjJypXkhu2eldf4Zh8L+&#10;BtMt/FUviC11HUbyFsadAgmIRuzf3T6k1Tkrkvle5LrPjvzfD3l2IEdzYSLcW0xiAdcjBUH2rof2&#10;fdS1m9l1S0jRpbNZPtTybgGjkfk59c+navGH1t9UkEM9ssVt5pcELyMnO0sOtd78KNFgsdRuNdfx&#10;tb6ZNZ/vhDH87YPK7u3J7GsqsVyEtKKsekeLIU/4RK4s7RXhu5r5XgyeN6uCygnjGT1rS8UrBN4U&#10;eaTMUSXMb5I3vvHUD05rzrxHr97qFxYajNrM2o282+dWlj8qNZAeQD0b8K3dB1Ca5vYZP7bF79sw&#10;7QWqFGHHYnjHvXC6VtRJtNFfxH4y0y80FZbm3juNXmlWONJnMjBW4BK/wn0FUNQ8Tat4fvc31vFZ&#10;+fbrZx24bYJEIzubHQiuU8X6LqUPiS61bQNFumtrS4V1vYznzZAc5x659K9L8ZaFb/EXwFF4jMvl&#10;+J7a3a4e3SPCTKo+Ykf3hjmt404KxoqSvaXUn0fVYrjxH4bmjktH3QNC58wqE28g+p9q6XwvbzW+&#10;q3Vtp+oQXtheyebctIgBEmehz37ccV59o3g77NoFlq0upCaW+SKS2ZvvxsW2su0dMdcH0rtrm6vN&#10;NilsJNPS2HlCOFliILkHmRWPf6VPKk9GEqbpq17nOaBLpOjeLbnw/qdt9tRDIxLR8I5bIK/yr1fT&#10;tT0281ZrUReZNbWu6MlOYvl4UevrWY2oWNpM2rx6Kl5eXFqBPMwDJGnHJ9DnFcp4h+JdnaT2VxDp&#10;lpGLh/8ASnQj78ZwMbeVBquVS2IqSj0RrePZdK07RrG6e+hS/injucFRwrHoP7mT1rzHxXN4d1XV&#10;ru6kmfT87pisTb4mcDoqnGCT6Vm/E7WrI3kq6e8c73Cia5KoyhWJyE5/u1w+rpe/ZIriZZjDKNy7&#10;8469RXXTo6Di5dyxr0dxaziH7ULpQgk35JByM4yecjuPWn6P4e1TxHBcvZQki1j8ydmbaqL6nNV/&#10;DWn32u30FtaynzN+QXfpj0zXpSaNrHhq1vdENjM8t5GWkc5H1OOtdDlZaHRCnKWtjyCw068l1FYb&#10;eKSWRXwgVc7j7Yru/EPgn7LolleXCG3v5WZZLUphlAGc/Svd/hDp974b0Fta/su0iDMnlqY1E/uV&#10;H8QP6Gu717R9B8S2o1nX7Pc8TFVTjeQR3IwMisvbxvY6OanHRo+PPCWhadNDKLw3CTRgnCDLE9gB&#10;1qV7DWLjRVsDDGkNu+Yzj94QzdwPvH+VfU/h6LRdKSeGz8NwRG5J/eyxgSui9ie2aqavawyym90f&#10;RII54DuJEYYBf7o7Afype3gRz0m7WZ887o7OzitCCrxgsZHOyVGVc49Oa9BdbODw7baj4hmiuNQu&#10;rOOVI5oN/BPG/jrj866bxz4cstQFtu0iGGfUpYGeU8JaxqdzkjuW6VcHh+38RPMZNQ+13E7j7Pbx&#10;KF3IgwD6gADGKznZ6jfJHVOx539usr3WHNvdWVnMYkkBd/KVATj7o64xyK6DxNrel6bo+m2l1LBf&#10;XVvKWs5IyPKnDA7tx7Ecn3q7D8M7U6fDcWelwvcXlwLdGkOQVHUgHuT6+lZV/wCH9PW6m0fUtBWG&#10;7WQmB2YnylXgnAOCKiy6A7b8xkeG/E1pa6WtnqcF0gZZGsZ4IwJNxfJz6rVrxFaya7ZyXNvqLQzC&#10;PaZPM+6cen8NYPi6I6XdwaWL5XSYERyxwljEhIydo5zXq2gfDyysdIGoa2YdXuYIyp8q42IwPIYr&#10;1JA6/Wp9klqS7fEzifCug389iAlnMkNqnnNPBPuebsXZiM47YBpdOs576OK6vrF49IafF0UYJKqK&#10;T0x3PABr0jTNSu7Jrax8P6OGs5iqZAwiKeuSa2YLOY2ksNo8EK3LlmLx7l2jsPfNVeO7I5oroeHT&#10;at5Fx5dmrhYmeaBY9weAjpkjkYrvPC2oaLZ6LZLq015dXV84kjebcrkHna4PUZ6NnmtOTQ/D+l64&#10;15Jaia5ljUFg/LZ+8D9aXxRpOm6hDFdWOnzJIOLdRklcDofSpSWqQNQtoy19osbODb9jb7VdytDB&#10;dM/8A5C47DPFb2kTaxDodl9pEK3gn8t/MbA2HqWx1Huao3FlHp+lxyzRttiC+ZOrYXLDO0Hs2a4/&#10;SPFWpQ+K5p5raNoSoVhK21yh/hx37cihRtqRJmrH4Knk8ZR6rfTBtOglM/7s8zN2xn+EVq+MNdMe&#10;h3MckD3q790MTAAMfwFZ9z4mez1GytXuhNcviVI5WzwegPpTNF8TTatdXLXVmtyq9IY8YYZ5XPTF&#10;TKpd2JVTn9EcxoerWd5ex+dOkMNu4kYD5Qr9kI6bR3NdvqcdtbXcyXlkhnZVkEgmDIFIyNn4da5b&#10;xe+k2l/a3lr4d+3eduhWCODAYnoqn0B65qgNWhhvJm1aK5R4lDLbhRwvdcHt06USpu3uF25mnFaH&#10;V3+qLbabZodSuGAlJldiBvQ/dRfbmo7LS9GVrtF0OC8N/KzTyPH5hLYwBuIwCB2HeuVvr6/uL2zu&#10;V0yNYljMltJGwKnI6FexA71saXq1/wD8I9JNY+WkcjKI4PNJZCp+Y49CefelFTjuU3KKuctf2HgH&#10;w/Jq1hqGlxheDlUBZePuZ75PXtXi/wAPPCsfirxLeWUrGzBRpLZMcE7vuE9hjj64r6vla60/wXFq&#10;mo6Jp+rmaUnY0Aby2zyR+HamvJpNnLaxaH4V+z6lLAZWltohwPVh2x6V1wr2j5lwmr3lds8w8cfB&#10;7wXpPgqfWodSuUaKIuqPHzLLwBEAehzkk+lfNV2skjJH5kkix7tibiQmTztB6f1r7zk0/VEtbe71&#10;5rS8tJzk2zR+YNx4LNjv+leQ+JPhJEvjW11O30kXWjRXSm4Fq+GWDOTuX1+natadW+k9xq9R2kzy&#10;r4feMdf8M6fZ29ndKtsJDJ5L/NuGeQc9Aa6XVvFOkXjTmPSDp00gJyZfOR9x56gbR9MivVf+FO+E&#10;9R1y6uYGvAdxaC1b90kSHkYyMkADH41j/Ejw74f/ALJh0nQ/D2y7lk2JNJucK+Pulu3/AOqlL2dy&#10;Z0YvZ6nlHgCaSTxINNg1dIzPMPIY7vkZDuUqc/L6Zr2G71I6Lq+m30i3mszrFJ9pN5IJluNykAg/&#10;mB7147oPhXWbXVodQ1HSW8i1lDTQSKUMqq3zKM8HI4r234natYDw6134M0W5hjs5YbhFSIyRrjgK&#10;/ooycL61FTSSsTKnyRV9zz0fEO4sddvEtftVpY+QEhS8bEtpJ3TcPvKeQD71zJ1t9bdkuL+1Z2V3&#10;aVlCC3UfwsByfb1zXLeL21STUv7S1iBoru5UsgKbMpn7358Vk2FwIGffG8jOMEAda0hT6mLg0z1H&#10;w9rWnS6JdLeSm5toY0WEzsfkcn7oAPzg4x6iuZfxFaafNF5Tfakk/ezQbPlhbPCqT1x71lwxqsMc&#10;qtCIy4DkrmRO+V961IbXQdV1mWxFxKrzHNrLOgRnPo/YfWm6SWrKV2z0uTVL7VNCi8Qafbo0ewbJ&#10;YBiSGVOBlh7HGKn0e4j1uAvqheNorYFRC5UYyeWI6c9av/CvwZeWvg3UtQE1m9vIpjht1uf+WgPV&#10;17H+fWu007TJNT8H/wBjf2LbQXFqxWG5lAWMCQYf5h97nkZ6VwVKcb2Zt7NR9Tk9G8SQxWw0u3sQ&#10;/mhllhjw0qlf4lH90+tbfhs3jW893YsbyNECrDeFkGW78enan2nh/SPDlktvrsVx58eIo7yFlYOM&#10;cAY5BH5Vm6deRR64LW31CQq0yqksw/e4XtgcHisZRSIvGOzuzeGpfY9WZI7e7jmeFZm8wHblBgqD&#10;0NQa/wCOdNux9ou7YfInyRRjMqMOgYdSDWpI19YgzXG1hG4mUyMHOCe6jkc4rg/iL4QX7ZH4njnv&#10;ZXfd5+AVSP0JYdj0p04pvclrm30O00vxnoPiSxFjfQxF7fDeWrBsEDjIP8Nef+OdTtdO8VwT6PqM&#10;UzvIs0ULyCNY2A5weo/MelJ8PVtbLU3utQ0q3VGCqJEi8ze7nAX2GOpryTxZo2pXPjvU4EtGiha8&#10;ZU8z5lRCePwrsp0XzaMTg7pJnusWh/8ACVafEPtdnfxG43TR/Z23Ko5Zfl4x1+fJpni/wnp0F0Lr&#10;wLOdLt0VY7iQylwGB6DHP515t4Iu/FXhnVLmPwvqlxcy28ZO2DMsG0+q9BVey8V+ItOvr2a0JgmY&#10;l7iLb8j9zlT1HPSnV9p0KbqJWS0PWNMj8Ralo8rahqG3UIHXy7i44+1oTjKEencYrJs5J2v7vddO&#10;9zEpSSERGPdjtz1ArgND8WeJdU1KG2kuIrWNZQcpiJTk/dB7HHvXceKvCt1NeTaqmpmYKoZ1acRj&#10;PGAG559OoNcTpu+oLp0J/iBpWtXkMN5o/nfYJkAltzJ+7J287U9eM5rY+GtjNP4UGuT3+nwQ2y7m&#10;iyFmK9CpTuD61Jouo+LLBPs19LYz6dFEZUlEQLRcfxMOo+neuOs9F1qbxtHp2oNFLJsW9snjBETx&#10;nnOR1P1q1ZKw77qKO/0u/wBBtNZvbzTZjqDXES4R4wMnuuM84HetS21zRY9LW3llk052IdeOcD+6&#10;fQ15r4tsPEGlzX2q6Y8MlzdBodkSLIVU4+YA/d/3hVXQ/D2pPBHFrZntXlG8Boyrsf8AayfukflU&#10;OD+K5Cpzl1PSPFfidtP1mz1H7TK2mSwiMJCN8ok/vfl6cCodN1k61pU1nYGZ5lh2zrdxMhfcTggH&#10;09RSTyaRNJYWNhZP+7iAmViJEB6FkYdqwYr2+0tLoQzS3VnEH24j/wBUSc7d3cH9Kzeq8yeWKdnq&#10;zaSZtP0waXcEose5nZPmJYjox9ay/DFpa6brxv8AzobiGf8A1mzG+IuuCM9SKPCGpWuoeHrzU9ea&#10;8tpzIIhaY8suCeHGe2OuKiN3oqzMdLa3hvbOUyMkcbEyR90443Drg4q/ZuKKk1F+Z1CadI1vA9nq&#10;0ktmhKtA65MbZ4yw6/jW9asLm0QTW0Q2MELrGD5h9STya4SDxFJJpt3cRLPbwLHuDsu057A//X6V&#10;e0DXP7VMbWd1I7Oo3bo9nlsOpx3FZXd72J5m9Ehvinwuqym6aC5mt47kvBMuVdVI749OePeopdIg&#10;ln02dmjuruM+ZE4+6yd1x3Ndg00mpaHLYarfSLHgjzIBsIb+8fWsnT9N8OaXZWscNzd3t2R5ay79&#10;wQk9VHbIrZzTVylO2jZi3GtaRbaoIXti11K21ovLHlkZ9PU1zl1eX+k6sLfR7eOC4knPllPlV8H/&#10;AFRPpznPtXe6k2gvZx6ff6HEtxLMN0s0ZDso7A1iaj4b0XR9ZgvtPhv7rTlDPBBcyeYLZ+pZO+Pr&#10;RDkHGze5lQeKHL2dxa3ca3/mlZgFIDkcZGOCPrWz8QLOC9tLTVGnNna4Ualb2kBy4zww7d+TWsP+&#10;EajtYrjVrMQxXa+Yl4iGFh/dGByy578Yq7qfibTpENot35svlZjVUDh8dMg8c1DcU9CqrjFabnOe&#10;FtJhXR76502+f7PKxjt8Y3RDHp3rWtZdWv8AQGtLjVvP8iHy1I+86j+Mn+H/ABrh4dYvLnUorC+u&#10;BYwxlpo4ivkqp6nnGCPatK01yO4eW8tkgeKWba4xyG7YA/nSnJkNOS1RrR+Ibe0tV0vULRElTA+0&#10;KQ8jcYBzT7270+8sUt7e5mvJMbmIXJiYH1/iz+lc/rF20d3Y3d7pVypkby2WOQb8eoU9fwqxcara&#10;tpsq6cWtnjk/1csYXOPoepqLtIhLl1Zt6/rF5rOnu9zZrY+UUjSaL7zjpvI7Vhmy8QWdm9lp0n9o&#10;wy4kEpQF4znB2+g9qt6ZrUl1gGOaKVEKKUHyncOQfWlnu2t4vs93KdPjJ2xSxnJ6dCO3NF+tipWW&#10;rRr+FdZlt4JNPvJHXy02uJ+7d/w9qNHs4XvZLlrp57MOcIWC5/3R7VkwtbSWPnyyJd3oyCx+XI7A&#10;+/vVbT9RntEk8nT5WjDZO5shc9aIt3DeV0js9Uubg31rFpcFxcKVw24blVvfPTis/XfCul6hfDUW&#10;sLPLJ5T7bfdIW75zwR7U7QfEnkhEmhgjViSA3zA1sz69cXFrDPpUKtFvwVZCQx9cdRWym0Clyu6W&#10;pwenaT4h8G6sbrw/HPcaZIha4gjUApg9UToD9Kt2fj+PV9QNpeabqTYDRCaYbDz1UqvIz61sweId&#10;d/tp1uLAFeAvlKCyjPp6Vfv/AA3YXU815azjTrrG95GQMjN2yOK2jUTd5HSq/NFc+hz1/ouiSFNQ&#10;Tw7awy2kZ2rC7I7fQg5Jrm9M1q41PUbeJrdjCkm94rhN0ifrn2r0H7Kz2TSKtnNdBOWyfmPsR0qn&#10;ZSanaRZhufs11ExZysaEkejcc1pzRtcuDXNdvQ5/Xp4V1MTQaDq5sBndNA7Lz/sjmpNGvNHu1ZP7&#10;ev7cr91nkPmx+0igbgPfFbmpa3qfmpfXFtaXMCna8xPloR65Xoa53xlHK0sN5HpyQzOMwahazMwI&#10;/u5wM8VK95lc1lsVfFMX2HVY1W+1VbiXLJeJKPKPpk9QKv6vPt0C31mC3gtNZtGH2gGJcXMfAJ3D&#10;7ykdxSaVDPc2huIQLpQhDRyZ8046gg/0rF8S3lqNPt1/s+90s+aI0l+ZreXJ+6xxgfjTnG7sidVF&#10;9zZ0aX+0J7i7c/uCMoNx2rntTb27dJFWQAqnIAfAP41UtbXUdL08PIoCSELuifdERnsRUd3BNHdP&#10;K6mdC3yjdgD6V5VWg+Yt3SRb1CW61CWGOG3JAUfNGNy/8Cqprml2CWvkazpA8vHyzQEEtn+78uQa&#10;09AuFt23K5QO3zb+MH0zXXXmm6nc2wkl0m7nRRuQI4VvqpBrpw8bAldaHm3/AAgOiyQWk1xZyeUD&#10;/o8+THOp9NwGG+hrOuPA91YatcX+ktq9usP72W0SVJAQerhMgkevFdVqcF5casgieeyiG0vbXfmb&#10;PfcByD71t6nYaeCl1JY3Ul+ibYbu2jZwo7jdnO32NdU6qWg1qryPPrXTdRt5De2E+j6naTZZCU8u&#10;WGTOGBYA/rSvqfjCSA3VkY5ZLTi6RwtwCg/hOccV0ulLFoMM0kUe6WbPmRLDhHPUEjt+FP1Ow1Gb&#10;TRqGh+IFh8wgXumTwhgw9YmHQj3rVTTM2l0KGm6tHdeHpJdLKwWczlri12EGKTv97pn1HFYOpap4&#10;ibTop9d0yTUtMQ4jutOiWQRqD/FngEcV0elaPqemi6jui72Eqgq8kO4tn17Vymgafc6NqFxp1rcX&#10;aW0khMkOJFRge6EHHeojH3mVKLlJWL9vq2ieIEiglzP5aBone2CyNjnG9Mj86xvG2oaVq3lSy+bC&#10;0X7lTMhQj6e3vXVWWjaPputrMsk7XKnO0gZBPRmHBI9+aPE9taarezlodPuR5W8Iz+U0h9MHqfTm&#10;nK3MtR2SsznNEXTf7Nk0TUrtWspVJjltpTmJvU9+e9Q6n4V0xLP7PpZW5G3/AJeraMsD67s5xWva&#10;LNPpzSHw7IzQr5YMcHGPUY5LCr91YtJa2UjQ2F2gAyyLlgPRgQD19qvnae4VFzLmPO4PDMep2jyp&#10;/ZMV3psmJvJXa4X1Ib74+lXp/hzaz6cNYNykttIm9mtgARjttPA5rr9ZF74cuBquh2OhG6mHzW15&#10;p6yQSj2bqprPt/EDNpj3l/pdjpd20gyljG0aKfXBJUj8KHWe62I05WktTz218C6ZqAMcLXEF6oMh&#10;WWVPmj/vD1PtWVp/g7S7q7mgGsD5DhUK7ZgfdDwR7g13t2bO8YNdX5t4y2As6KyZPfcBkD6Vg31j&#10;D4dvydSWzv7S6+VJI337CemDww/GtIV+bZmapyVpSWh9OXEFo0oZJv3B6uw4J9KqXhto4dsUiiNG&#10;5ZOc+1ebS+L7m8kSzy0aE7VCrjBz1J+lWL/VJEie1jmDl1CmRM7fwJry/Z2Wxh7SbdjpLjUbBb8w&#10;qzfZwdryhec+g9am0mXzi9vb/uoc/NM45FYWmXH2aJW1AAWyLlYz99j6k+lS3niZbm2W2iSK3tU5&#10;yo2lj7nvWdl2G5zRuS2MIuS8Ctc7V+ViOCfpV6xhj+0rbyYEsi5aRUBKD29K5ix8TmwSXnCyAbQw&#10;6Y9aivtRupFW5TO6RASueV9M4oVKN7l+3qTVjburHT5dSlSzY3l3tzgjoPX0pI7G7WJijbX53FRk&#10;AfWsnTrx7K0cQhI5mOXaRfmP+yDWpH4qtbhJoIVjsvKjAd5c/N6hfUmqlBN6ijXmnqWLeyhbUIWF&#10;7K6RpuBhXALH+H5queKG0y1txGQ09wU+XJyUY9iRxWNa6+nnp9pi2RIc4IA//XWq11HqaTKsJgjK&#10;/JsGS5Pf2FChroXTxNpanPwRyLFBb/aZJLmZ8LGF+8frWnBDIssdrLbyGYth1Xt6kntUUmjzW1v5&#10;ds0jah2ctgqfX2FTrdX1jGqRwRzXRXEjOfkjPv60pU23c0nVvqizrt7pWkWwt4ZS0hHKIOB7n1NF&#10;ta6fCBJPNveRA3DA7c+1Yx0XWJLt7i6a34+clkyuT69him2emTRO8321/nbJdeWz+PAFP2aRnVqT&#10;srM6149Dki+xeZI7ocnyASAfc1DZabYyXKs8DeZGeWkcY/DHFcs880hMcN4kcIfbNgeX/wB9N3P0&#10;qxf6tHZafNFPdZKbfs8cPCvjqS2MkVpy30MlOp3LPifRxaJ9ua6hd5GKxRLktn+leea5DcLLJ+6Z&#10;JWHBkXBr0rw/rc05We0gWWdl3bnTIQd8ZrlfizI0+pSXD3DFXQNLK64wMfcUDtTpxi2dFGq62jR5&#10;XcQ21sJJL25WOFfvvjJb2FYGuakNUuRa6Y6/Z4lAh2gjJ74zU3iHztYuhCGNpYIeZJFzn6DuaxL3&#10;7DYq1vb+ZIzcPIflI+lejRo9WZ1XZ6Ge0yrPNbySSNgY3od2T6ZPQV0/hL/hGpdEls7qRLHUHcs0&#10;rKX3oBxjsK4544YmUrJvcnooyB+NW7UyfPJxEFHfqT6YrrsczTbvEjv5D5kghRtgYje3X6VRtcG4&#10;VWJAJ5I5wPWr14xYHKMpY8/U969Ji+FNvLpcVxpmsRXM/kLLMJF2OpYcKF5zUVJqPxF3TlYyvhlo&#10;Wq6hdrd2vnWml290jNdyQ/KzjoAe/vXeeNNLuoPHOnPa3SyXMswN1etamUFcdOeCp6ACjwLPruj3&#10;y+EQnn6VaIBIzDcqyt157134tdQuIdsmpSXUqj/j0lXYEA7J/eNeXWre+OEWuZNai6rodpcWEirJ&#10;BbST7fKujBgA45wB0+lc54e0K602/kjFxH5DoVSHztzuD/Ge2fauouYtUu9DDNMZjBnZDGhJQ+h9&#10;6XT7e6e9tFuba3snmTzGdlG8EDhR3UVzOb5TejKSj72omg2kNnPHayGVkmLKrSgjeetdfqFxtsLd&#10;reCEMMKOcgDucVn31kglgur24/fQ4H7zIGegxT7iGa3tGmkZJcsAABgKK4Ju7udUfed0RXEjfa4z&#10;0LHlR/Eant5FkmaDOxuBkdeaoTXlvMq3BKvsccjjBqzbR4vnulg86RmHyA4x/wDqrCcrOxZd0myl&#10;t45Y49y4kJDMep9a1klkEQ+7v35dgMbqfcabfeSt5C6yruztXgj2NJsaFHbCsR8xC8jNXyO1yb6l&#10;4ySeTG8e35h82cZH19Kr6bcLdTtvUEr97nkim3IcWJkUHDfM2OvHas+LzGhe4tgFCDnaMMVPWizE&#10;46HUzw7bdoTsWI/N8vJFZiWUK206ggFhuDMemO9UNFuLrAikkbdnIU/xDtn0q7dTCDUIWO2YSHlS&#10;fmRsdMelU3dkpOxctrSNngkhYMFAO3H3iRVXxGW1DR1/cq0kbFJCThdoPH41a0iVY9TEfzbgfMwP&#10;4eelR3KQ2t9LJIuY5QQ0YPAOeD9aSGncoXOLrTYBOCXgUKowM9etY95YafbufKtwGIDO3Usff1rb&#10;tVm893kCouCFHU1iaoZbhmS3K7+Rz1q1UY0nYsTD7PokskW+SS6Kv5jffXH8I9qwVufOnurNYUt1&#10;aNRvPJDDnPNdPqMn2fR0QEb4ovmcddw9K5KNhdQ3t24CywShSM8BDxuPqeelRYI/CUri78y3msZP&#10;3+E82Z4j820e/b8apRXcDhbKwtJzsADStJnAxnAPrj86NEsI4RqlxfLNFYiGRpXVsNJg4QfjXnUu&#10;qXVvdxi3JjjQ7gjN1H/6q6KNG68zGpF2uj0yCVluktrdnLqQw3xEEL6seh+grrtEVY9dihWQiMqS&#10;0qoSGBHH61z3hrVtKfw3Bqmr6gJL5wVSyQZds9mxyvHNVZtZvW1iFrO5iaCNd0UCDbj1U+tU8Olq&#10;1qKFTni7HfzWqteJLNc+TDD8pQjqM8ke/tVXU5bYyzpb3DEQglAy/KQR97noauSSQ3mxdpWSVFkT&#10;POSR1FUY5TZmaC+ggeaQ7Yj94smOSR61Kirl3co3JdLuFv7KOwvlkZlPJZRlkPr/AI1ahsLLRWRh&#10;JPJG0hEUfy4Q9jvxkmodPukifydqrG20Lu+8D7e1bM3lyOsd0AzEjynOAM46UneOwQb+F7FSTXha&#10;W5upPJhhDBJAhGdx6deefXpRc6lJKiNqC+U7HBUMCMdiCK5jxMlvePLaNY3VwoYCVYsKWHXGfT/C&#10;o9Paxa9TygsnlqIWSS6aRoAOhPpVwpKQpuUXc0/7XazvjCkLPG53bi2OfT61J4pjuLzTZpbfy1zh&#10;iCNxC45pJ7dryzk1C3ihjg80xqd2dzL1wataXYzPpZjuttpiQkbDuLJ3Lei1vOjGFmghUTdzzu11&#10;xrF/sey6AQh5WdsoVH8q3dU1OO6SG58hmQEZQDIXPrSav4PtZZhI+prJG5KpHDne6Z43D0zVzTdB&#10;/s/fDf3BkdlCLvIHPbjtTq0oWTQ1OCk9Thtevb6+e7jWFI4k4WRoztJ+v9K5bSGWGeW1+0FnnGWf&#10;GNh9/Wu28SRXmkyXQkuHdJFOEBygUeoHY+vWucm0WG88M22p6XC0dwZd0qOTvUeuMcjFCpKasaPb&#10;QveB9aRftOmzXiyJFIGGRg7scjP93pXpOh3Ed1o13bQmNWhJkSNR0x1H1rwe303Un8bRwaTC9ykq&#10;AliPvLj5ia9H8PahJonieK0ugVU/LMcdGPH41wYvCuDTRdKTTsTWN7Jb3cnmDcJpFQ/NyOOMj1rf&#10;kuTcwxWRhLs8m8AnG1s8k1zuq6f9kstVuI0Mk0V2BtJz7gj8DW1ot0b144yBGTHvMhPHT1rSjG8N&#10;BVlyzuVZFg0q7uJNO0y1nvY92RAZA6kjq2eCfcVhxpZwxxSXXh5kVi3njzvllbr83cnPvXQ6rNeR&#10;3YVbFY4wqmR85EhJ79yKtz6ZA2qOL2eMxwgzLGr9QPQetU5W3IVrts5CMXyanEtlZF8XEbBLeL5I&#10;o8HO7HQdsmt678SQ2OmQwXcn2aN754gm4lmiKDewz154FaUkmniOGSymltbi5QloIuHmUfxP2wPS&#10;otXh0yW802+uLq3hvkceTeF921R1XB4Oaui47oyrOMtDOtItNudV0yaG/aGe2jZbYsWnBHfr0JHH&#10;I4qXWLSDUNFurO1uo7e4kugc4CMVH3sIOAT0z+NbugaLDpVlqy+XBdX9zdNL9oi+WSJj0UL0AqDF&#10;zeRafqV8sovI5GhvC8Shm4+XgemKq92cyvDrcwNRs7fw8sUcm+0R5VlE/m7HWTGFyR1yevrXNePt&#10;XmtdDvbGTy8pGreZASI5WY/w92JHU16FqkkOoahaNeKrKI3xBdxcSr0Dn0I/rXLyrPb6rNY6zHFN&#10;G6r9imaPfh8/Lt44AFXGavqaRjF+8cn4d1m60Xzbd9AW7mvbdJBEq7pUXszHP6elbXhvxFcXxvft&#10;VrJptnalUVWUlImbnc/c/T3re8azz2OpQTWmkxXNzHEzW0ioqk4HzFs4DCuG0CbTNe0+7WYXNzK9&#10;yZXsLiby7bzG48wkckjt2rrupq7MKsIrVHQa7fS6tpAtbjxCG1ezvY5IFLKkCDOR5Z7ZHrVbXPFm&#10;tWfiWwuNNu727Xbm8t4kUMuD8zgDg/U1ma5pUGqR2+pNqlnDfaKR5qQqhDhTnLA8YA6DvXK2d1rO&#10;o+JEudNu3voVnLk2qqjMr8YOO3sa0VNSVxezvbU63x79j8UXtj9vvruyvQryadujEiSHvCSuTkjk&#10;dq4fStWtdN1O6Okw3DSTWgeZC28Z9A+MqRxVvwxeWNvHqmkz7hdNfs9k4fMcM4BwIz1Bbken51g2&#10;el63os4uNQkRbTVLWZgI5VcybR7crg+vetYqy5Tdxco+h3uia9b65bIbq+i03VrRyRdzuNoUjkAD&#10;qT09aTxt4N0vT/DMviK61zNrKomgS7UAzEH5gAOSAa828K6fNdTxS+V5dtFIPncZVnYcGty7j0nx&#10;Zren6dqk2r2qorpI4O5SR0CgnC5wPyqZRknvoZR507dDqvhZcSPpk9ybieDUV/eQwMfkUHoR6cAV&#10;6jqMf9pabbT3SWzb4/LmZV3b9y4P169fWvOPB3hO3tfCjSLqBimuJWjFyjFjHGDxkHjPHUV3Grpp&#10;tnZ28r6izJa2Y2Or/unA+6cdyTXDLWXumbTi7op3+m38ev6XpPh1/sOjWapJNIynKMByOeeT2p+u&#10;y6hFZXt8LGLWYI32lJF3hmJwFPQ7R61FpWsWl5of23VZPKjDHyrszFCpPIDn0q/pPjbRfDOvs2oJ&#10;EbS+JlwDlQegJHoDzmmoX1sCmr3aOS1Lw7rGm6fpzNGsMs13uu0hU+XCg5AJ7rnjmsvxB4G0HWrm&#10;91K5vZLRNuVZsESTOeSB1CjgV6B/a+mzHUNOvriVz9rWMTQSnGxwDg57cisW50XVj4iuEtpraxtr&#10;FmW1neDcbj5erHuo9/Si0oy0NE7O8Dwl/A2sLf3Ok6K5vpUbbOlsxJmGM8L3A7+lZ0vhvXvDmtwS&#10;6hp15YRFgshaAnKd+McjrXppXWtdv7rU/DbWMLaHlri7SRkeYj+NQR0H61pjUPitrSWcM9wNQFxa&#10;y3FrPeqAZYVXLHPoB/Tiu6nOTWqKSk3rE4nUPD2lJo8z6bBIwnnGy5mJTaCQPungGt/4e+DLS18S&#10;+JtH1SZ001dO8yW6EYdGYDIBx0HTmuwXTfEHiLwkllrNuI7+3jWdbQAILlOgyB2qLwTpPiK28C6z&#10;Y2cn9nQ3sqxXE0lo0jIiHlUUffFYSm3oyUm0eQajqco8M2/h+9837HY3UlzbxRpg72+6GJ52+oru&#10;Ph/4h8I6bY6ZcXdu9vdyK0dwFfeoJ4z7L/Kuf8YL4k1bxM1hf20l5dWkAAV7dYWdQcBnAx+dXNK8&#10;GRwTGG6s57y9mjEsFmvCx56uzHqB6d6qrTjOKTdilRlfTQ6PVdc0WG/s7fwnHessV8YPImlJNwMc&#10;MvbbnP4VseJINNtNZfS9ShltolIuIxHKVj2sMcOOTz2NP8K+C59H0f7Ze2DXmpzys0AlXJh29AM9&#10;BXeXPhY3Glw6j9t0+3u5oSs5uIhI4bqoUHgexrmjGLfLc0cEpe8zgNH0O4srCUaU1xqFm867y7bh&#10;E/YkjnH0rP8AiFq0mnTxW0bARqBjY7MSw643fdHtXp9uRo9kmlQadFCzM1w9wr4WZsYOfQ+1ee/F&#10;TTJl1/T7Z7U2/mRRzh2THms/AH+6Dj+dbU4RciORzexzEXjKJba+gkllkW8tSpiycptP8WOn0FcH&#10;bLcXl+QrARklgD2HaverDwf4dju00m4srcX0kBM8kch2rIeOD29a5ePwXb6Z42jtbixuTpz3JR3X&#10;jcqLnr7n0rZSgr2NI0I2PMZ7iOSQLcNkpl8459/rVK+1X7XaGzaeVYE+VFzwo617B4m+D8WoW0mq&#10;eHZltYk4WG4myZST/DnoBXkf/CMag+uRaa1rKlzLcLBt2nBdmwK7ItNEfV3J+6zd+CuoSaL4me+j&#10;0r+0wsZUIV3eXk/f+tfQjeKrVNLL6v8AZbzUirbIiG3xIexI4NeT6Zp954Nj13w99r0tp9Ouwk52&#10;/PMCBkRvjJA6Gp774pW0M4WDRYoYotsY3qJSyAc5buc9OOK5K0W5XiY1E4ytY77S/Gfhe3sx5gnf&#10;UOixyHYsf+yD6V0i+OofEXh2aPTIhDJD9+b7yA4xkepzXzrqOoL4jF9qxtxGCcKgAJXOetanhPxI&#10;bHww+kadHL9vD7mCDdiIfxnPAOf5Vj7J9CHFvU9fjn1a60a0udQkZ3Mu1nXg49/XNbd9eLb6fHcX&#10;LS28AISWNRyw/Dt3NeP+H/FmpQag0N7I1zbzL5nms26Rnx0AHBz6VsxeK57BkgubOW4iUZljmkww&#10;OcZ+vtWEoSi9johCUuh7BNd/a43sMW9s9zaLJbTNEWOzP3Av93H8XrXLPYwaAyz2d3IdRW4Z4sAb&#10;ZEOORxleeMVc0vXLMC1v7nTzZy2202rbT5rgdAzentWlZXw18XV42mQ224vIrgDdEOQdv1PUdq1j&#10;Ua0kTotGc1qmo69o9tLqlxuE6XaiSItvi+b7pz/fPp7VDZ+HZfF2oyX1vGZTbOGIkkZEYAZYAd+T&#10;zW14f8S2OoedZT2drG9km6GFzuabHBIJ43d8VuWV5e32lzBT9gs/MZEiEeJMnG9gR04xWkasb+Y1&#10;KMdlqYNh4VlZr26udHgjvLMlXmUD5AR0X+8P1FS6TazahbMsmpML+PcGtzb/ADNEB39fQGqnhu5v&#10;bbUzp9xqE6xuWZ5XVjlc8EH7ufY1uXtvd3msw6uhuLSH5bd5ki2yOo/iVT19c0pO+4OTe5RvNb1H&#10;SLYQy2wVnTCW8cixQgD7uXI5+nXPeuanutQurqVrzUEtN8Pn28EeZWz35XgE138OoWdms0N5EL+3&#10;3NG7TwjDDr+Bz1qvFcWN1Av9k2FrERJsVQ4VGXr2Hc1HNHYm8HvuZXgbxDo/2q7t3Y3k5t9sEiRF&#10;nBP8DDvj1ro9PtIZNYdGlQE5kuPMk2lyByRjgDp71z0lto0d20Vvpv2Wcp++uN5PlMW5O70NQWlt&#10;9iuI/tFzcXMlwJtyrlsLjAHryOaObsJLsyvq81xY6fl57W+thBJKkYkbaADkN/tEdBXCXcmueM7u&#10;C60RYNPvFxE0JONwI4LbuADzn3rs4Ne8NLMsdnerHNbxi0t7URF3UkEEnPGOfzrVmjs78udJ1HT9&#10;PW3dI5/MQMzkD5sEdq3pyRaSW6PnbU9cudD1u5tLq5iurkSGKSYgtgd9p9un4VveDvFVzbTnTdEj&#10;aRJhs83aWHqWB7CpfiX4Fk1bxE8+gTC6WdjI7OQOehxjqO/FXfBfgfWPDiXbXksXni2LWgik3DcT&#10;82f7oxnNaVKMLXNfYK3N0O98J3UMHhYma7mvtRe4ZLJU4KD+JcN0NbGiahpV7ZpLJoouJY2MTm5X&#10;kdsk1wN5rtpbPcaHotyCZNryXLxgO8vU49h7das6L4wstDSZtY3zzZZFK8ohPRgmeT79K5pxlG1j&#10;n59fI9GbTdV1Xy9Cmex03TbaLMcagFpCT1LDnNZMHhafSFkjg1aeWCOT5iFUR7s8DPXjmvNY/iZY&#10;z65eCS1u4ozExiLMVYkA7SSM4we1avg7xhJqOkxXF5NKYnlKJCoIjkI+8S3ZvbvTnOfYUak3olod&#10;3Z3l5a+JbLSY7ieXTI0KyXAG1DnJ/LPNbNvLNp8lzegF4Wt8ZeNlGA2Scj2/OmT67ai6/s2w0xZo&#10;Ft0ebcMbCRwlU11MSQXH27UPNtkjJW3RThj6ewFRzRQc6WyLU+pvqEX2iO/eFJlAWIRHbKo7DHIA&#10;q/olzDBK9zBcxxwzDBVAR+9zyBnkrjtXN6LDDqaxWun3Hlgh3uPMypGfuhPXFRX0l5YwtIYWE9iD&#10;NDh9q5PG7Dck+tS29xXtsdpqMsbsZXUfa3jaPKsV2x/wkL6+lMu7bTtP0+4tdUUul+6vbRNxIZFH&#10;AY9B9e1c7LqdvPcwa66yG6gwilFyI8jGT6knoK0hcBhHNdTRSSXMwZZbl9qpNggsAegxkYHFaqY1&#10;UaW5Bbw3T6de295pIlliZZoZCVZ9mPnKseDWcvhbRrjS309tYNrDNCS0Y3LuJO7BHdgfwq5rE2qa&#10;PFZWMsMN8dxYSW7hhEv8P/6607mzXVtLeyk1C3jnhBkYgHzDkdAevFTGetivas8+uvhhD4uur/8A&#10;4SK+tYvNaP8As67glB8lVHzK4/iDdfauAHwA1xru7tY76xwJN1pKWwtymfm2nsw9DX0B4a8NXlrZ&#10;efdWmkyRmYFY4o/LcJjk4PUmqmva1fW17ZafZ6XMq3l35LQbFLxns4J+6OxauyFdx0N/btaWTPGr&#10;b4E3MmnvH9sRbyMyStCpBRlXphvU9KqeMPg9Imr6XdeGbG6n85g0tkwJKYAyNx45Oa9O02XxLpus&#10;39qLCK1he5Pl2kq5eIAYMisDzk9R0qn4i8TX9rrkVgt1DBJFECkbu2C2cHnsT1rKeLknYl1ppr3S&#10;K3W3h0po59Fn0eSAicSs/wAxdePLHQHOPeqFv8Rb/U452061t4LRZ1Ywb8ln6FvQV2VlcWPiNP7B&#10;1PUR9iRTLLsjG4Njk7jz+NecfETwhcWEX9peGYopbBFbd5bAPKPYfxHvWHu1NepLtUvc6/WtPbVN&#10;JtLqwmSG8s5d0wIyjKc9c9Dniub1y3/tKCGaxW0iltjum7HYPvAeuelc74M1mfUSum2ouzIki+ek&#10;suC3pn171DrkmpX0upaLZzQ2MhhbzC4Kvsz0BHvWK5r2ZFpI9Jh1O1WyvGt7vH2nydloiFyydGI7&#10;gDqSasalqUtx/wASmO6tILcRn5ZxmIqfUdyeK858D69bQXJ02+uLhb9m8h5IupjAwV47Z5/nXUXX&#10;hvRbDVLXULy7uzAHX5ZJMLt7Ajpk0N8stSpRT3ZnNE2gyrqOs69FYvJlZVjbeoRV+UIoFYMnjPQH&#10;ubu6vNIjvBcwKFQviNsZ+Z17n6V3GvaLoviTRr/SrO4h06EXJnt23FnUYwQfXPPHTmvI4PhlPudP&#10;7asvtPmGOOBpAN49VA9B1r0cPUUo3uRbmfxWM7wv4v1Dw3c3l5os6afJNLkhVydg7emO+Pauz8B+&#10;JPCWvzT3OsaxaLqRnMk0dxbNuduxTA2ke3BrzfxNo6aJ4mudHa8gleJQTJG25QcVN8LPBOqahqpu&#10;Jb+TSYLiCR7e6K/u52VhujB7E/0qqtPmTdzSnCTejNTxtoraf4kuZLGznaxvJFMZXIjT6fjW34C0&#10;zWdcv5dLvkuE0y32+dGkmH/2SCeOD7cV0kVrqM2l3FjqkdxqwjdlVY28tpNoyDvxj8q19Ff7Dt1C&#10;9tUtYhGI/Ot5C5Vz/e749eK4JVWo6otU7bq7OY0Gx8T2Us7rYzzWVpM0V3G7lmCE8ZXO7bjqcYrq&#10;NdsodSnsFSN7KZMHylZiHUdEBHKg1n+OUtbPVbPX7e8uZNQhgBeXf8+0nAGRyVwehoh1PTdd0iCd&#10;rq4jvLbAYJNhyR3BPBrnm22pLYiLTWxQ8U65Jpet2N5pU15FqEDyIg4YDI+aMjHzL6Z5rR0jxBJL&#10;opm1bbaG6kIWSdiCCOy54A/SptQnjtzp9xfi0mvzI0keIm8wH++QOGOewqe/KeKzaw6h5FteWsjQ&#10;3dvfL5cOcZ6HoeQa3snFEWjszI063k02/X7JAy2srebIEcs+49QCOq96u6XoJvru6t7XUJhJcy7U&#10;iMmUJPoCRW4B4b8MRW1nLqSve7Myv1UD/Z7dOK2NT8RLd2K6xplpHcy223c7FdwQfxD6ClzJaWK5&#10;4LbU46bwfcR6fe6bY6/cXCOwkEMjErGwPPB+7z0qKG2sLCB76GSK31Gdg0oUALIy98etdBrnia1l&#10;vbGC0hlWaSPzY2ddiDJ+8319+Oaow+ItFuGuI7q0t/tyPiMrCGR89Rkf0qeaTBzb6EEWmarfaIba&#10;wiMYvWYyHYWEeRx05wT6D1o8MaVJpmlTT6nYypdAbZZCR+7UcY5O45+npWa/jW58ORGOzBa7jfcc&#10;uQUGeAAPvV0zXGleKtOsr3xJcmymlbdHkfOAPf09RVpNKzQO9tEF1eQw6CtsdRtngSMdGwzAnkEn&#10;vVvQrXTHs0k0iUOHdTlgwKAnkN6Y9qpQeHbM2t7bw6kjxnc1rIUAZmJ4HPUe1Qac2u6RczW2mvF5&#10;7S7ncRhIxkAEY61l7NISWomvwzx+L0lvJz9jhYLFuctEzY+8p647Zq7qBu4NDddNmT7SD82eVy3b&#10;d2FZV9fTKspkHmbZ/wB7E3QHPPHp71J4j1q0uJPsdgBFA2JPKb92H44xjnHWpu30BXslYpXGp6lc&#10;aLa/8JDdWEE8cpEUaW525U/dzyCCO9JHcN4itRJptrZ2/wBmP7yOOYLle5TccnB5xWD4jc/2bB5M&#10;ReVHLm2lkO3Geobt7Cmw6ZpnijwvFqVvdS21/ZysrQwdVUd/fNEY9WOavc3Clu8TQ38cFwFXIdZ/&#10;3gz94EHg+xHBqFdRi0uS+nsTHdW8qIQBGEaNhkFcDg+uayNKiksbaK3v4bC5TcXjuPMPmgHqjJ1X&#10;+Wai8ReVHqsFvpCcSqpmicFMH0z0rbk6FRbatc7vTc67YtHp8csF0Uw6htyu2OMA5x+FcwdNbWdJ&#10;vdN8TXcdtqdq4jRoELMx6hCR1PvWt4G1TTbDUHs9ajubO7mRljkj4GCOMY4B/wAKy5vEVvpmq3EU&#10;YJsxLtu7iVRuA9cHOSeufWlGNnoTUcYu250/gV57bQY4LywNgtuyv5zgEOemBnrUvxD0nS9VsZLy&#10;dXKJtKMjFMHvnFZmkeJ49XtpbWxvI7xIQrPIVwJAT/cPUjvj610Fk63Ftc6fcWpWK4O3KJ+7dB0b&#10;2NZttT1HL3uhzmjsujzWtrNpsrrKVbzWJY7ccDH0rrZLHTYltptKsVmiumKzgNvAHc4zx9awBdxJ&#10;fLpMiyy2Q+QSMQHx/dU/yrrfB+ladJpkv9latIs8c4G2Q4O1jjDMO+atIWrOcvNIlZo7dVTyEuC5&#10;k27CsZH3R61uwXdjoawO1xOssmYxC+AgB4z7n3FX7xbrTYrq2v7WSSSJfM/dLvXr/OssXHh++sBH&#10;JG8twp8yAyKQUY9QvtTT6EuV1YfKdbk1K2Mc0IsVziZFymfRj159TU+r6DPqAiLaq9vvyz8ZVh7f&#10;jVqHU7OK3C6YjC5MW2QA5Cv/AHSKQaZrTtDqV/qto0JTyzG4Ctx/CUH3W98807K2hOi0SJ9Kgh0j&#10;TxNsP7v5ZSXDBh2OO34U9XMsQmumEQZcxvsxlOwI71k6zbtYW5aOBmfg/vsjOTwR7e9VrpfELqkc&#10;dvIWx8u7lcdwD3qU3shc0m9CveeF4dUukd7W9t0RiZYrCT9zIOx+boax/EH/AAkkyf2XHbzxaOGK&#10;RW/mAMSOhz2P0ro7C91fSQsbhYFYZaSNRMM/j92rlvcrcxzrHIqq/wDr1lwUYnv6j8KuM11N/ayV&#10;ovY57w7pE+paNbuLS6h1G3m5ilkZHf3WTofx9a7DXNO0y10m5kF81qzKPtEV4+7cB1HPH6VQTzrO&#10;B5IJoIoS3+rizkn8etZ+sa1q1lfG3vPC/wDaekMik3G9pJjn1XByPar5mdbnzK0DP8MXVgunXsng&#10;bWY75rY+ZLBOm9T67R2H51Y85dcRbrULFrC4xjdHbhoCV/vYIINcXqeueA9F1x77QbnVNFuJAC0D&#10;WLCIt3XnBANasfg2Tx7bvqOmfEQRx5/e6cSyGP8ADIJ/Kly31uXFSNPxJpuh6nb/ANmzQXMqzqN5&#10;sSCmRzyGqPw7Z6vpBtovDeozSWkc3lzabcu24D1Rj0+lYmnWMvg+4khbUrfUEj4guFR42HqpU9TT&#10;Na8Sgb7z7PIyn5XlRSAPqR0qracqRm6jg9NT1ObUzciWC4ld0YFWUlW2n0yOahTT2OnMtnOZ2Ufu&#10;1Mg2g+hI6V4lpniJ78xSHT2hs3cqk4nwSQe6jmt3Tta1G307VLrSbhLO7hkX75+V8ngkd/euapQG&#10;5OS95HV3l7dWlrKuq6HLeIhxvGDjv25rn9G1y31zVEgtnuFhL7Psu/5B689VrQsPiBHqek+Xqn2O&#10;DWosb1iVgH9x/hWdbaMq6i3iG1tJpDI+6eOI8rz94D0qaNPlEqVpJxeh1egi8he5t0WWOEFkVJ5f&#10;MA9OeorDttXvtHnFtqmhve2LyFfOg2GWJuzAZ5H5Vr6PKNX1O7nsL2Z1tlAYMBvB9CP8a4v+yrHU&#10;tenTX0uZImyVuYyYJIpM9ABwR9a0pX52maTTurHUX3jzUrHVYUv9Bg1DSpE2Cd4hG6nsM9Acdq0t&#10;XsvCGvWi3lvIbe7ZdyLt5U/0rlNV8OFWi1Hw/wCKZo4lQJLYT5ljlA9Sa5HUI/EFoPtHhe8017SV&#10;9zWJBMkT5+ZeeVGeldEY3ejMXe1onWatbNZ2bXljLJp8iH/SFRSEmP8AfVlP8xTL19W1Cwjm03Vr&#10;Z5ZIvkDgMjnHUuOVNJ4OvvEWpaxFY6zpFjpcTRkpdvc5iJ7hjnA+hrop/B1vaub/AEK70jVAf+Ph&#10;LKUxSIT1yudrL7inO17Mr2bUfePOzoniKNBNq8qyWso+R0uBKobuMDoa0NI8P6PdWC3M91C8u8AR&#10;yEpz/dO6trStBW4vJba2sjbmJsvEWHyN6qwPIq34v0EnSU+1Wzo8fzJKE4Y+hYdPalJq1hXcYcyO&#10;UW6mtpJrfRrY+dGCXtp4I2Ugf3N3yt+daNvf6pq2kKNS8KuSvySH7OoVl6ZKrkVzFnqkDXEtpqAv&#10;4njO63jd8nd0O0jjmuy8I3mnzSQW8010XuRtkiRiiRn/AGvf3rLSLLhJuKUhbTwJfTM2rC4+ViTG&#10;VICY71T1nThp9m8jXxuJSclUXC/X8K6C2nS0sZI7WZpYgceWDgA/T9az30q41OFpd6xwg8lyNhwe&#10;Rt6mj2vRnEpX+I523na6dCx3xs2JXx94e3vWhPYRtdxSxkxpGAFDtkj8eldFa2kT6gElaCK2kBRF&#10;RAAp7EDtXN65bNJE8Nm7eRHnzHLAZwegqJWeqNkkzb0i38Mm48q4/epGMuRKWLE9/YfSti6aJXVb&#10;GxjhiYjDKnIX1J9a890S4XTrhY2D+RJw5iUkn2Oetdre6lJcJEHIjSOIKEHHyj+tTdxOXXmtJlm9&#10;0ZZ28zeu5j0A4C+lYPiDSYrN3a0uJDOCrDCggH0xWvomtTajZzxeSII4TgzP8oCj69TVfUru1vLW&#10;ZbfdsQDdKRjp70KWtjeD0sRadp8lzPDfa04ulU/LGYvL3e+K6lrqC3CLZ2mJZiFGckqOxFcl4Z1m&#10;HUFe1u/PkS2HMgw24dlA/rWlcXl3c6g0iwOsmNsY7onTn0FaS3OdRbu30Nq3VrSS4aK7jmvJBgEL&#10;90dW+as6SS7VNtmvmuTlieVFMvIv7HhiM9wnmzdY1GBk9yafJ4ii0XSA8awb2/5aDkP9Pp60rNlQ&#10;i+oW+rbYZLHUJ3TOW4OWyaLOeyARRI7IW+d8Z4qDRrHS9QkF9dXUjbl3ZxgsT2HbFaEFnZTDCBo4&#10;1bh+7+wFZtJhFR6PQhvJdM84rbQsUBGWkOST9O1cx4zt5NQVIoWkRQASV4z7Cui1OFY5Ps9qjuQc&#10;qSmM1Untb+J1WKAvLIMFcZwKcWzRXix/hbT3tZbO4nlaCCGPbiMEtIcc59TWv4q0XQdWmh8k/Z4V&#10;GJVHzsrnuVNRxWjWVoskjF5MYIbovsKfa30clwokKySEBAix9D68e1VFuLuZxk6b5ked+Mvhfdxu&#10;Wtb5pxNxHK3ARf6N7CvM/Gvw41zSovNuo8KCAgHRvck/zr6Umvp5GKiOOXyQdjAcrn26Vn/8Ihae&#10;KLA/2lcTvc5IWR5P3UY7Db1/E13U8Y09TojUUnaaPkrRNPt3160tdSeVLRp1SZojhgD6E969o8V+&#10;H9KtbGNvBuj2+xEAme6XzCPfcfWsjxN4Bt7bxOuj2EktxNy+QOF28liTXpnh+S106wtNQ1d7W9nO&#10;1LeDd5VtFKOhYnritcRV5GpJmXs5U63keU/D7wba6t4mltPFFvPFLImbOKA7F3+4/pXrQ8Pw6HqU&#10;NlDDcsyxhpAWBEbKOA3r9K4jxVpXiOy1x7u4nit7q4YzW0kcodWHUlcdq9D8C6o2v+HrMXLRwy2p&#10;YNJ5YV2OcHd/e9q4cVWb1uTNclTumVrrwzLDYC+0e9uWaecPcSSkJGD6EfWkTWbmy8S28WrQW7ST&#10;p9nimaQkqxHLc9BXavtXTJNP1NjaQEk2TlCAePvH1PvWLrelW99p0D3sy3Etuw8sovU+pNccpJxs&#10;zeKUt9zCnuNStdVTT3vp3gDbkdTwo9Cf89K6ZhpK3IgjdnZcMZG+Zs1m2ltuu0dVlyMdCPLcf7Xf&#10;6Ut0sttNBNHCrOZCxY9Cp6D3rmlJ2sXGC5uZG/LFDeWtyirIChDbnXCgHofzqrd3luuk3FrHcRyz&#10;xxfvB97Ye340um6zZ3tvcWlxCv2pumxTyBx16DmnWGg6cthPBpqOJ5xvkLuC5bPJ+lQoK2prCpdn&#10;L2NzBFp0d5K2XlUxxox43dyR7Vb0fUJpQhjUl2JV0JztAGc1m63YvdbFgWOG3t2ZAWbkkdDjqSag&#10;0exFvqlwlrKS3kK0nzdW+tTUgi6iutD06y1yBoY4bkgfKMDO3f7V0GmfZXUPGjLC/VCMMh9RXh2u&#10;zyNbblUNlCC2TwQeorpfA/j2zjtYLfUL1RKvCs57/Wpi2jnqXp2PVNQsRJZOYVLYxuXGNw9R/hXE&#10;z217bjbHIzsXJyDgbc5APpXWaTetqKmRZFLdeDxj2qPVbQTWxWzKNM5JIzgHsee1dCakawmpI5ue&#10;4Vbnzt7/AGkL+8UjHyjuKh1C+vI9TinWBpFReSB1Hr+VWdUspDNG8O1J0hMbtn7zdif8KhtYpr6K&#10;0kl+R1fy5FU5G7tn2NRJJMu1tzX0+a0+12V0yscMdjFzlweufcU7xHco0D3ZYopkyrfXt+dYCSSW&#10;OvwvC37m4n+zyIRkg4PzexFdXLp5uNIuNPkTfJtLxuTgFR3xUW1FGNpWZmW0yvZ29xLKS5GD/eye&#10;tMeNGAG1A7NjBPNZFpaynTmRZiJBIYwWPT3H+NX7mG3h1K0jmybhgAxL9ABTUNbE6xNY6U6/aJJ5&#10;l2LFuVWHA49K5vU7GPTfDGpXh/dfaYwMqMkMOSR6cY5rorzy1vp5bqaTYIUARe+KoeM1P/CKSTRD&#10;qnmDJz8o/wDrVpFWepcHfQ567NpJ8PLa5ki3w3IGYpH5IHOSfrXF6XpXhjU7r98t0k7jMaYV2T/g&#10;XRR6CurvYGm8DWVmjEna7kKuTtPIHsSSBXn8UU0C3Uc1nAsdoP3zSswwx6KB3raju7GdRSUNGdHp&#10;7eGdOvlh055bi5R9zkjC471r+KYbfy4ruMQlYxu/dEYK+mR+deYajNZm80++WOQxT4hnmaT5FYH+&#10;EL0HqDzXapcrp1ukPkRzWc4xHg8KTwDk9vWtZtpoyppqRuz+ILnVPD9kbeVfNtLkJJJFggL1View&#10;65rsFEOr6SryExTP0kjbDDn1rzXTYL19Vns4QltA9uE3qAFyOR/+uur8GT3kFjL5lvIRCdjkodoP&#10;b8K5qjd9DZQ5dUdBclmtk+zRo0oHlhimSp9fofWqx+1Xt5DZ3lwLa0b/AJaMhO84wQPQiszVPEWk&#10;RhWe5WCUkjyxncR3OegHsaytR8TSahoaXFvNEIEf90w6E+pPU1cdtTCdaKdkdjLFaWcwgC7pFXyx&#10;Kc5dR0J/xrzjxz4m0Xw7rAuLG+tVvRgXEbqDGVI4JPQn0FUr/wAaWmo2emaimoiwurG5EUoaMmMq&#10;e75PSuE8S+GbbX9Wsby1mMf9pXD78plCUbqnrntXTTpq95aGXtudON7HaXHjC1s7r+0Zbya4F0VS&#10;3gMu0Qr3YAcD1zXceGL2HXfD8VxcRRzS6fdlblFmK74+oyR17V4BBb6bafEBrXxRNeW+n210C87r&#10;hmUdFK479PSvYvhrPDF4j1G1lWO3OsRCa2tWcYCj7ucdCR2qq9FRV0YpOEveEhs5f+EluPEn9r3C&#10;WMefLSCUxsrD7pz3UHj3p+u6hcT29lf3F1c3q3c5jkWAEc9mZup/CrN7c6bZaJqUMdq8UgdowI/m&#10;Yknodx+6D0NZ3gm81ZZLiLXJHM9oEMEalWBGP4T0JrHVq5vUkk9Ebmjq9veSWt9atHGEC2zyY2jv&#10;nnqfauq1EQ6locEcaI1/CMx8gEvj+Ijt7Vx+pCM6hazwzTT3ByoDAfePYe4oS4XTx5d5MlpO7bMg&#10;HIz1Hufes1Jp3QKUk9BPFekwpf6ZZ2dxb2iWab5LqNcfaSRmRU9Tu4+gq75Om6ta2WqWt0JJoz5b&#10;bkA3Hsfc0ySTSbiWx+2TXEVuJJI2knQjdkfdUenuKg8PQ6fJBHNY6bLdXNpcGKIopAZt3AAHGSOm&#10;ea1dTm3HUcrqSepq67a2sGm6k96ZImdY2IXhgRwW/KsLwxc2ramscKlo2TdEF+YlAOn1zW/r1nqW&#10;sQz282nmOeT5VDTDcyjqmenBrlNMtb/QbV2m2BPNYAI3OR2J9K0pxSjobOblFdzq7YJ9r8yVlUqR&#10;8jOM7vpTry3jW8YpkyE+uQQevNc9cN5JgaGbfOzAtvGCO9ap826MiqcnAG5TjPrXNXp2YQ1LGnx2&#10;8+krdTWrG4tnaOSFQAxAbgZ9xzTdfmhlEMcFvbQxrDIZY5MKzseQAT6Vp6FaxzR3dkd+9JtwZcAP&#10;xwT2rmr+4iYan/aFmZre0niU7E+cckEq3QfjWNNtNoJrS5taRfQapZSx2l1PbIIlBSVw8mMdGYDB&#10;GRSW8UeoWN1Z2ySi9EJczyN8u4cY2gZz71h2V7YNEJNFlCrFMBLBMNzkntuHBPtWrCVk1CHUmVrC&#10;W8kCyGU4C4HRh2z/AFFaJ6nOpJGLasthEdsTpNZgxO91JgTA8sFz1xW4b2yuLe3UbIGuULKS+Q3O&#10;ABn88VENPvtRz/aEn2gRXLiJQpAVT0Ck8Z71Y1A7rSzt7td/kb3t3jVCsZAxhgvf0odm7j80U/Fm&#10;i3Wu6bPp08ESRWiCSO4Zd7Q92Kj+LNfLN62pWfiiSDS5biSVZSsZIILDPXHZcV9a2Uc95o91b3l9&#10;M0kiGFJ0AGVYdcdiK8u8VfC2bSdat9Q8M6je6rq0UkfmwTbVkK/yKk4HNd2Eqxs0zaMYzhy9TK03&#10;QZte8MXV8nlWOs7/ACJbAx4W5GMCTng1jfCrTvE3hLxBqMUtrJHaSQ7JjIoEau33eexNehz3k6X+&#10;kNqkSCd4JFmiwEEDZI4+h/Ks3Vo7ixZdS1Vpb6waUQQB5Nx2Y+++3sPzxXTfSzMrprlcTzTUL3Rt&#10;Utb7T7e0Ol6tHP5i3DZd3KnJ2Afd5A613134Nm8TJ4d1zSbK0tPt+lmK4J+XfMFwwOP7xBrqtOWN&#10;EsL+8s9GmtJGeE3EdthpG/gAJ5Kkdz3rrbqP7d4U0mPSAsKi5kjWK2Xcqr6jHcVzVa65lYunNXPF&#10;dG0/WEmh0XWodIYPIFgtZ1KfZ9hyOV7cZx3rp9LtJfE/h7XrZ9O06CWznKyXKR4Mb9iWHOGA4rpN&#10;U0C9/tW1muoG1GKzn8x5yyiRCB90/wB4N0rh4Nf1yz8ReIItJ8O39hLqBCvbxqWRl7BuMHPtzzW8&#10;Je01FOk1rFHqi232jwnZxjyo1islVsEEMSOox3rn/DNj4Pk8Pajol6JnurZHxO9uVIB5I2n0J6+l&#10;bPhTVFuPDuZ9Bl0+eN/KktgpjG7HynntxXD/ABE1fXLfXf7RFiigp5JX7glJG0Hnv2rGPvSaRKjP&#10;l0Wpa17wrfX3w6XRPD0NjeXJXzC4kKssZIAds+nrUVh4GhvtctYblIALaKPMLuZFmC/fG49QT2qL&#10;wprniPQvE/8AZviGxuLWyNoFn81ArqgBI3Y/h7g96saJNbahqVy2kasqWdoI2e5JKou8/NtDctjv&#10;9a05nHQylKp9pWMMTair3Wn2OmLb6l9reXy9uYfKBx8xb7oAHGa7a81m1sbi0WSzuDcXjrbtbwzi&#10;RAwXofTPP4Vz/ivwxeTa3dXk6SwRzuFHlygrcScYK4OdpHOT34rGS3jvNVmOsQG0vILsAW5cjICk&#10;BuPUZz9a0dLntK5PJ1PQtHtdKlsrqOx0+4+1XcZi2REFU55UYGDiorWOW28FTW2nxyI3kSpCXxLL&#10;GufuKB3Zs5OOAKyLfxJa6StpYq1jYncIbeKCXMiZ6hif4ffrWjr/APbDeHxBY2DxRJPmV7dsMsZ6&#10;nPXHJ5rHmcHoh81la5yPhRfFtt4i/wCJzci38qz3Lh1DyqOigj8a39N8WWFprshtry7u7SaAPFCF&#10;y4kJw2cfhzV+ytbTULG4tY7228wRlLKXB2qccxqTyXNeWavaXena695f299p5tpBHbjb5YC98k4G&#10;fpSivaO7I9nzXex6Jaatpd3qjT61phjurhXiL7C08uD8pY+mK073xrp+k2U1vY2lvLeFNvIG2Vcc&#10;AH1HWslNU03+xFjt7K8mSGPyXuzIBIHb5vm9fpUvhfTm8VE3mtRF7yN8WlqYAshHQO23jjHQUpNb&#10;m1Km6m70H3WuX17b2n2iREj+ziRXKldrHjnvU9tqcxtNPhjlN/DNuLokfzGRc/dNej6Pp1nDY+a0&#10;dvbahA/lSQPjEgA+cDPT2PrXP6VpcF54pGn2zyaJYMzMiZDO5H3ev41x3VzsdCmiholnP/bVneTx&#10;ySWzQHfG0wJiPXJH5VoXVvpupXNv9qggubtVZw1wSwWNff8A2fStrTYdO0m9urGC6S6e0TzA0qAG&#10;Zs5IHtg/pXn+s69Na6rawrskhtlkulMDhWRiec56+4rZSS2epnKTWkTqNeutLvo82dvBZwINpWJR&#10;lj3YnrVPSZbG71RWuJ2uVii82Vim/ABwSPSvPbi61CGxvNQtf3f2xTIB5qlH3HgjBIHrV7w5JqV1&#10;4dgvBfW9rYx5ijkb5mc9Wf3HsaIuTdzCXMt2dzdWFit+2qQW0MdvMWkhifOYVz9459fStKw02xvf&#10;FVtqMtlbmWBxPEFQAJsGQfcmuHaa2t9DMVnqjNczOFw6kkjPBBP9K7TwJHPfX1xCLxpYmhEMWWGQ&#10;T947j1q5V3fQ1pwkveueJa1ouseLvGOoeZbC0jlvGSUoNsYcnr/ia3fHHwf0nQvC1rDFevLrEkTe&#10;bGx+4RzuAHY9s13/AIvbSxYTaTbwyLqPngG6ifaB8wyCvUn0PvXSeE7q90OS803UNFkuJp4x9nd5&#10;F34APDs3+e1bLESukjqjKCV0j51+F3gIPCzeIi9pbSqHimVwVGD91h71qeLPhRYNei6s9QJtdwE6&#10;xn5tpPACjrgV1un+JdB0fxZdWniJYJgQXhjCM0b9yB2B9a2bvU/CGqaQ9vbEWlzIrbggYbV7Dnqa&#10;1ddpnHOvGM7Iy/Dvg/wPbXljBp8sdpcywtJJPPMCEUcDAPGT6UatP4Ua7ty9vI1osbQysUxudTyV&#10;z1q3eaxovhrwlZnQdPguQSFlkuFzvbPOT/hXLXmsS6vcpHZ6HdC1jlEkYhb5lfq+D9Kz5pSI56kn&#10;o3Y6bRvEFxHJ9mtNPdoZyY0e5YH92BnIXt0NcnomuX0us3/2SV0iDkJ5a7eCepz+daWpNdXA8nTV&#10;mgRB5cVxcA4APLEkDr16elWmih0O2mnhxeNdw4adYjtdSMZGQMGlyc24lSlvYZ4g0y3srSZbXVtM&#10;kyUuJDECcseWPtzxipfCXiuf7RuvL02Fisjh2ijMpjXsCoOdp9as6Jods3hOXUlXddX0ZH71QzCM&#10;dx6HsK2PD/hW1bShoqfZbeSTcyXLqRKm7ngg4bGKSprdhKCt725g6trUWm+KItM0O9lvbG+QTTw7&#10;sRKxPITuOOxp+seKtYbX9O022jkjsPNWOGO4cuZGJ6qzdBUWm6Dqn9n315pflR39tesi3rONhA5O&#10;Izzkjv0NYeuWHinWI1N5p73UXnmRJQAsZx2GOn9avlTF7Ny03Ol8UXd9cyNPaRS6mVcDy1Plx46M&#10;npk+tZvgbxRpsP8AaBmmSw1a0LeQknKqcEbQv8WOKlt11a906w0nTYbm2jCHeJVMY39d3sO1eL6/&#10;peuWfi1pp4lMsMzLzG2088j1I96mNNzGqM+XY9hstevH0C8W+mVLnyg0ErOcXLk4O0V2dlLqdhok&#10;N5JFcPkJGzLzCrns2OWrw27sJbrQ1uLnUEgiictDAznaB1O0eme1ekeCvHuq6xo6xS29pJ9mjCLI&#10;nGeMKzD29fWo5eXUn4ehp+JNPsV1uwW3kgtwUY3EcSBVllzkYXqQP8aLG0t2/tbTdYuLfTdNu5PO&#10;TdGXnnfsE2/w8YNTXbWc2mPHLC1zrMYHlyplwAe2B0rnfEPivTfCtshb7V/asjhPMjUrsQDO1g3T&#10;0z368VtF31KdVWOv1jUoNLtoL6z0kmGGFfs0uCgQnhjg9R6DrWBcwXeoJcPpS+fvTzP9TvlKZ52k&#10;Hgetc34n8Qap4msZbq38WWMlsIiYoBkSDA5DA9T2PY1z918SNT0mGA2KWNoY7doVjEJRGQ8k4HIO&#10;e9UpSZg5yetju4tD0lNF0y1vMwXzu8nnKuzEn8KH/HpXlXjDw14qOpMH0+SSC6nC2zRDzGJx1wOe&#10;a6nT/Fkz2dvc3bSyyTx48sHEkbYyOv8ACPUVoy+Ov7C0+aKwmivtQdI/sskib1hUnoe+7sKUas+b&#10;YuDa1krnmvgbwL4x8S3l3YWMItdik3MtwfKCqDjGW9+wr1jQ9BvvBuhzaDb2tlOlvOl1cTPdFhM4&#10;HzCPjGQOo61zeq+NvGVzoyzahBDHGkoWVmQDzAei7R24rFn8Sahripby6l9n8qYiCKFSoP8Au+pP&#10;bJ9a0nOU1aw51pW5YxseuW/iePVzFHAI7eQooQbf3svbcT/dFVIjeXSOqJChE4jMa8s2eua4qy1/&#10;TToLQtbzNqNrIJDcFAxb1+YHj0211Xh+9ur64S+0/wDdXLgbpJiFVAPvEDtx61501Z3JijeuLGxt&#10;783E3m2FxDHlzCSXx2AA4Fc14h17W21KZL4fbIbqB/KluW+5FjAx/nNa99f3Eg82a+WB2JV5AvzS&#10;AjrzXE315aW0FjBfaqsSwXG4JIpwxHrjkjnpWkJXC13qdB4f8N6jY6eJLjVmu5HIHlxS5jAHI574&#10;rXuPtmoRz22oZIWIyROn3lCjBAHQ5zVSS2t/DmjWjQX8F0RN5wVW3R4bG0r7cnIPpW0tve2ohjhn&#10;F0LxcL8oOTnIXn7qn261Lb5jRrmZzVvr2n6Lok0MmtiJmQ+WChdpcHHl+wro/DUElp5JhvI3uTH/&#10;AKTIpLjLDKjPpjisvxRp+k77Rr3TkzZXSS3UURO2RV5ILfwjnr7VsyeNNLnvpv7JtYVs4B5BmZgu&#10;5ByvA69T+VXKUYwJlFJbajrjxNbX1xLDZ6jcTbWDSIxIYSeg9uOKu+H9QGqaxDLDbTsMMZtyEsxA&#10;+b3GPSsbVNPtU1eHW4Z7aztZLccKcO5znewbof6Vq+HvL07WYhp93PeXEscjKAAdykZLYHX+tZJr&#10;mumSoRS3MfxJ4qh02eWxfw3MG3eZDc8mdFJ67h1HGcGr2o6Xo/iK2stUFxGlz8q3Py4MqHtkdD/W&#10;tqxtdN1oXNzqF2BNcKGSaZNvl7MgqY/7xwMVxza1aeEJv7NaF5pQ5Z9x+VlJztUj2rSW90aQkorT&#10;ciktbPw9rs1vqryJHHGWtC8ZR2XsDn71djp9qlzokitdEx3EOCsce503dh6A+tc/Dcpq19BrmltJ&#10;f6fJz9kkAYqw/wB7ke2K27IeROdUsrqREuZAk0fCmJ14Gc/0our3NG/d8zhdO8C3XhvxFd3n2cX0&#10;W0iGISbpFY/xY9a434grqvl3dxY6K0E6yLb3d8srH7/KgL2PuD1r07Xp7jSxdz2L3ClxmTy23Oee&#10;SM9KzPCPiGx1X+0rXV7OGJo1iEEvmMdzKc7iPWrjNOXM0TKXM1zI82+FGkRSLfXGo3UjX6SFEDEh&#10;sjqxb/PNdl4h1PTLNorfV7iaNGcCWHDblcHIYsf5V1kuh6Bp2jahcJfxi9gxOsoG5ZN3OGH86y9O&#10;v7PxRbGPWpYna6Yf6VKmEjcDble5woxU1WpO5tNRnpE8kk8fap4O8VaraW8MclrNKGWKVTwp5GM1&#10;Whj8S+IfFNzqmkWN3GLmLZKY42HlKT82COgI9K9k8U+DPDer68L0TQ6lD5ItmQQlS0Y4LZ65HGKz&#10;vAvgjW/D3im6Sx1LUVskVo4YjuEZIGRv9feuiE4QjpuRClTvzMxdK+HmiMZ5bjQtXlDx8uG3vBt6&#10;lv7wPqPyrofhzNo88WmeZDHbWkNy6G3kXfE7/wB//ZB4JFdhHq9u2kXNhpbXMt9Nh3kQlcyKedue&#10;2MjHeuB+LNidJu4I8vAtyqzMiLt3c8g4471m5SmtxupzfCdl4nhgspDP5EAAzsiTPl5P8SjtT/CU&#10;mltpV3JHYPDeeebcyNOpSdWXnah5JAPJ7Vh+IdTmbTIbK9R7hEgETXa42+WAMOfpU3hxdJis2a+1&#10;CC6gzvt5o2AKnHAXvz3zXPd2uEG1e4Ktpeag9vdWkH2G2JEPmNtXKnhT3YHFQ/2D4Yu7+4v7GVLZ&#10;WuF8y3MeVRT1IB+8Kikslu9OllvphsuyjIzDG0KcqQ3X1FUNRkGlyTTqjsyz/NIhJwh7BehHoetR&#10;zWVrhK8XZMteNNGu7jRWNjHO00DrjyuBCgOMjuB0+leO6imv6fOEv1Z7ZbvzlnZ/MR2zwHPcdq9n&#10;uvFkskM8kUVxDbyxnzCY8yBcYPA7YFZOr6Xo2p+FYdU0oQKLaVdqz/IJ93qO2PauvDTurSRly2fv&#10;I5nVtE8SasU26XYRTXKLJAlnMFiVR1HzH7x9K9G03SbVre2W8ktpmn0/bJbxfI1vMBjkevrXHeI4&#10;9R0kxW2qPB9lt0ExljO4NvOeo5LCq/hLx1paXssE8bwJM+wOWVF/M56+9OrzLoVGyVkjs4fD905m&#10;tfERRZYtsaOGI2IRnZn0I7D6Vg2FpqOi6/Dov9mbiqGeOSPDgxE/eB74HbqK7C91G28aeG5NPtr4&#10;xlmRBNJyE28Dlf51yviSHUNPTHmSzpZqYop1BBVlXkAjr7N3rP2jZLlqdbqA8P3E/wDpVtbRXVyo&#10;VlgxtYDkcfzNMtfmltLdNLtx5RLQ+YwABJ6g4O4dcg9vSvKIPGVhpvhy4s761P2ue4EiTMPn2jqS&#10;ew7VueHvFVhDYm53XdyIMyOqOP3eeAgz2qW5p7C5pHXSa8154jWym0qK3tbW5wZIBtDLjG5c9vSt&#10;Sw08W/21pvNvrSUERwhQ0gPq2efyri7bxto+qalbiXQlilZArSsxVw3YgdAK62Nb6a6ee1vI0XcP&#10;Mi8wKxH94c0NMIwdtER3VxpUVtMkdlMboYZrcqrNtHQ/TNWbDTTrWlpNcWMVpqCEzQjyRkY+6Mf0&#10;qG60ex868mt5bp9QCbNyfxAjlT61Y0bTNZayg+1QzSSQ4WWRyY2QH3pWZcYu25yWt6HcPbxwzsZ7&#10;QKRPBIdjiT1X0+lefeKBqGjaiPLtZSI49wkgbazr7gcDHvX0Hd+GVjvFaG83FrbF0JpA4DZ6p/jV&#10;E+DbFr+2u7A3N5aW0pN9HgASKV6AtzkE/StKUY397Yfuvdnzt8P/ABHZWPiGe71hZbxZEIhMjEiJ&#10;yeGOPSu21aO+1jTNQ1+w1bS/9B2yTRvOBJJHnkoCOT2xUnxO+F9nomrJeaBfMXuw0r2xhBkjHUbQ&#10;BjOK80g1TVPDc7xmOCWyuAUlRrcocj1J4DewrqdNSd4ilqvdL9ld3N9PeXmn6lHAd+Zre6cBgueD&#10;z0x1rPiuk5s5prW5RpCrur7sjPUe9Xl8P3HibTNS1tpBazoQyxHADoAMnAGccVleHPD8dykv2i/S&#10;ymiBkh3qQkhHb2NU4WIcWrXPSLbXvDdibPS4gILPYXN00ZeVJiOwHT09Oa7fwn4o0a506aG61Vft&#10;CMUa0nUqVbHysjDhgeOlfP8A4Z1BFvprnUY2eSEFA+RtfsRitjw9qsum3EtxJZ2yvM2IzMxJUeox&#10;/WueVCUgTb3e57Jp99a32sG2vFSyedTsZ1LJI4PHGPlz2NaXh/UrjSZ7uCDT9s9xIBJIp3CUjoce&#10;1ecT/EPUdT1vT7eOwlgjtcRzXFlHiQqRznJKn+VWbfVILM3K3V3cQbjI1tcZ2tu4+8e2eKznTaRO&#10;tttD1nQLy4vrW5unhlVnYusrSd14IGetJBdWsEk4lt4bsFOMJkjJz94H71eB+KfF+vxQWLSK1ray&#10;ZkhkjkYRzkHG8c4yOcgfjXXfDK61LxMlyYdatlZUEiRuu1mfPQg/oRUSpSirigpSfu7HrOnQ6Zd3&#10;xuLTAuEjLNJC53nn7rIeGPpUuoaZGdSjm1EulqAPMtWykjjHDNzkD3xXFarrOoaXfOsdzD5kCRt5&#10;ywiNsE7WDDvg961vEdruns9RuLy6u28sRpL5vK7uQCD1HtU62FK+hF4j1WK0t4odKuF27m3QSMZH&#10;RO3P8q1PCviQwW4dhvLEL5zIQcd1x2qC8udaj0WKS10lGMcWGQIrF0znLVRtLHULizW6XVLY280p&#10;aOLcpMZ7rgdPxrPn10Gqb1sdPd6lbXGoBEjiZSMgIuC/sajGj2tvFd3TzrM1xt2ROmSo75H9axrK&#10;PTtHgSZrE35B+dFlOeTyST60l9r1zcahHZrC1pDvxDGEG8jHALdAKvnJkuXTqatra2y2O1pFYQNw&#10;qnBB9StXbOSG7tZVuZ5YVlBVZ4WIZPQjHSsibXbpb6C2v5be4GAi2kKKAx7FnXnNTWFxm+ulnt/J&#10;tkcL5EiFevXbnsPeqTsOM33OT1RtU0+xvLbxAjeJdEmP7qW5iCvDIOnz849c1nWek6p4huINUlXS&#10;rk2IC2cdlqCK4A/vsnevQbia3mjudKlWK6smYNEk0JIf6jpXJar8LtD0W6XWLfXL7TYZMNdQ2iq2&#10;8HptUfdHtzWykpLTc78PWX2i1rtm1/ZNBf6dqFpMn7xlW9jJBx2cA/rWJ4Q0nwmzPcadrutWd8Ts&#10;uLW6uVlVyD0xjH41z+pa3H4P8XzyaZaz3mlyRr9p+0y/Z7o5/iXcefy5rsNAvNB1a1TU9MEWpWe7&#10;N3ELcC4gHZ2Tv/vLU2mludlOpF3cUR6xZ6NptpeXFnCIrkECVoAEJY9NwrP1FdFh0i6u57iRbqWB&#10;f3LdNw5BB6/WpfiQuvP5MtlZG8sLfPm3aREOsfbcCPmx6imweB76aNL4agNb8+MNHb2rfvEH0bHP&#10;sKxlCb1bOdxnVu1sQaZDpFzpLSXmlxyLdAEhbgxcj+JW6qa19K8QeGdNt1hvNVa2iHy4u7vzHx6A&#10;4zXLeJ9XXR/DP9l3NnPOXJCwtCTNFjknjkGuZ8Nax4VngiGpaVfBZSVOLlUkU+uXGD+dbxhKUSYz&#10;ak10R7VYXXh1Yp59H1e3l8w4draQSOx9HA/nRDa272LK15M++TLLjGDjvmvIfB2tWfhf4gLCby8X&#10;RnlGDdQLvAb3HBHvX0vNHDCyQ+XazxzDejxoDuGMiolSlTd77nSmpQUkcFc+DGuv3kciSjblQp2M&#10;Pb3/AArlf7KlHiYaleW95pUsTGIWrxECfP8AErDgn616leYs5lto7OYQygnEJIbcPc9K4rxJ4otd&#10;P/tHQrqXUNPuPlmVb0ZwP76P0I+lODdtDnnNRd7GDBqmjW2n6xNf6fe3ziXy7m0KBHx2cBRyPesJ&#10;bdotMdvC15LO6OGMV1blGhB5CsOjemabqfirxCulXM3hR5dXtHb5b2BUlMJ7q3G7H4Vl6d8RPEWm&#10;6XKdaa7MbjaEe2O0nuM44rZUpWvYnnU9bMvar4raw0lRfadcxaltKF7OMsVPpkHiut8BeLoNU0Ma&#10;XbWt/db1LTboz50TepDcMKqeCdP03xRBHf2N7PbySnKxTp5kW4d8jkV6F4kn0jS9HH9qWMAVE+ea&#10;MlASO/y4OaVRwUfM1UYQi3J7nm0llBfM91NoVzA1s+4zSQ+WGx6qOn1q2LTw9eWNxLa30EM5QeUV&#10;uSybv7vr1/EVfh8Y2+sH7L4c0uTzxwJZl+Vh7biM1l6bfeEZZ5tNvLKR73d/pFnNbmLLd9jA5/EV&#10;jzqTFBc6tHYkh1q3tbq4gQIiTtyzDpj3qpLfXT3EptYlMag/MMnFQvb299crDHJtO3J8wZ6delXb&#10;RYraUQafJJINo3+aMAD1rOMU1qcFo9DRRtNe0tilxK9w6nzPl27T6f8A1647xrfeRZtbWikBj97n&#10;LH2Naa3U11dTC1V5HGS39wY75rG8V2pl0zMsjo2SMjue/PoKahZmlMs+GhezaHESSkmMPv8AvY9q&#10;adYexvo/tyyTbmCbieM+hFc9Hrlz/ZSwfbkAhPyAdeOgPrVSPVje3n2qW/VApyQq5Le3tmrVNtsx&#10;t7t2ehS6hdtOIUiDKxA+X7qD2rVtZpI4DbRxwzQ5+crJ8ufcdzXF6brUd66xLdCBGH9/aijuWaoY&#10;9YtbG7mTTrdplP35YskufUe1JU2KNktNz0zTdY0rw+73A+zrO69sE49APWobrWJry7e6td0JZQCx&#10;PO32HbmuO0G8hvbhlk05rkhtzhQSQPTNdkkNghS7kTaikN5cafKg/ugHqayk23Y1hZpmR451iVNO&#10;iVbF7uZhtCyKeE9cev8AKkC21xptrJfQI/lp80SjAB7D3rYa4n1a7eS3tEJwMtNgYH1PHSm/ZNMt&#10;2UPcyOUzuAbC5PYeo961WiSFO2luhnabrEEOom4uiVi27REnCr+FbCeJrme6ja3torcA/I2ccetQ&#10;6pY202nh7e1CKCAGbv71k6Vpa3zRzMWQKxJUrnGD1pOKlqZ8itdM65tQZYvOmuIhM/Vs/qK0dFvb&#10;WAmSZuW4JfjI/oKxL3R7JYIxFM1w6ZaRdp+UD+lURcLbIhkl8+WRvkTPCA9BUyTSI5dNzp/EGsWb&#10;yRQIE2A4JH8X0qjp11Z284kiYoik7pCcFs+9Y2oi7lcl7dg0Y+6vAA+vSoHaeKCKK3tibhxu4GVj&#10;HqfU+n1qOZyLcXojqre802IxCJfLBdmbH3m9K19PjykerJHHE6OdkWchj23AdR9a4nSoWxEGjdSD&#10;87MCCB3Y109rcxQW+2FJAhP7tcfO/vTjKzsS1JPUb4jt1ubH7Ra2ohnm3NPdbMsxPQZ7AelcH4sm&#10;sBp0+lfZ3e6KDZhN5LHqQo6cd67qDVJZ52sWX7XIXLEKSQo96l0/S7WzmuLoRRefcE73j+/t/uZ9&#10;K6VUUmr9DeFZKNpHidtpF1aQ2l/afaXkgbC+apd5V7oAOhrv/BGnLp0p1CSQPBet8lvuw6+pI7c1&#10;2UdjeXmrn7NC5ZYt3mOc4Ue36ZqpqUFrJOIrm3Vyrb1SIYDH04/lUVoqbBOLOQ8c6tqsd6ZY7stH&#10;E/lxvM2QB6AdBWjpHjq2uLbyfsKrbQxBF3P80r98eg9hWl4gtLCWxk/tG3gRsZjEa9B2GKq+AfCe&#10;nQ3rX14HMa/NGh5CjHX6+1Z+yi42YVXDSS3Nfw9bSXshK2bWp5ZC7fIuR1x3FV72wXz30u3c3G0h&#10;wynkt/EM9hXQ3BaLV1ZTI9tL8ileBt9zUsNvayPPDErylTu67c/jXNyKOhqpNbnLXWmvZXqjznAl&#10;TBhiwFUf3mbqT7CtXQCMtHHDHHuiIJbljzzk/wBKfBa7rvbNtSRsjk549BV2yt47OSWcRt5ojOB6&#10;DuaymXHVnE+ILOTDK2d0F1lXXjjHpUdsnlz/AGyNMxrblnQ/xN25rsNSijGlyPJEryuA2M9Saxk0&#10;5rqMW+3CsvOBgYrCUjplJWuc1JYs2hGeTczuHKqvIB9K5rwX4fvr7VGhkt33vKFTdxkHv/OvXrWz&#10;h/sh7RAhEB3qwx+IrP8AAEPl+J1nk3YS4eX5+iDpx7VcKnQxqzTpmvcapY+DLxNJtbcy24bY7MWJ&#10;TAGSP8K6TTZE1rT2mtXBbBY9AD/nvXFeNI5dWurmaJ1IWY+WQc7lI5qbwB9r0u0eQMhITmNjwWHQ&#10;fXFVVs3oQ4cqUonWXVgl0UkumSIlQJE6Z96871Kz1LQPGDX8VrMNPfdvXeQCexx2+teqSNBqFv8A&#10;atpMu3PzHt6Z9KzL28g1CKS0uvLGxCpUjduGOnvVxnG2p0RmmmmY95aQxQwa1b3TG2lCPIh+Zlfs&#10;c+ta66ikfmWnnM08f3fQA89fSsuzWK3hezjtQ9pdpgFjt8lx0LHpg1I/lx3FquqMIvKUiVkXIKdj&#10;x1IPf3rN6md1YqxW8ialdQtGG8yNZPUk57VD4wVmntZokYeW6A8BeOM81LH4ksxqDmZJIo/9W0mP&#10;uqOQTWPfeKtJ8Wz3Gn6bcR7LfCxztxvOeuK2hHqYyxEIt8x0iThrpftGYlcHymc8MB1J9qzfEd5e&#10;XUKSWc0TxRRmNwACHHsPp3rG0+9vvMWOW5s3sreE2+S+6bzD0yvrVLwjLDb3BurrUvPaYsk0LLgR&#10;gduep+lHJqZSxKivdKj6lqd1Zt/Z8ipsib5UA+UKccis+zaz1OGLQd6LcQP9qvnJLCSRh2Y+ldfp&#10;NqF1e+P2eGOKZDJEyIdqj/aFctqnhP7BeLItzO8txJvnUMFO3PQH0reEUlZGnteZXWhnXVvpf242&#10;0O+WJl2rtiyCR39Mj1rWsbOOPFrHeWt3DIoXDthh64B+6aik0VrDUDeXV4fsM64hVGBC8ZAb05GK&#10;oy31rJ9ngurePdIxKqRkyY64FXrYXtDvdP00aZooeSSIIf3jyS4DMg7A964/WfGWj29q0d419Ot2&#10;hFutvKYwWzhdwHb61d1ZNNuIrKB7+cKiFlgdSSo7jPQCvMfHqWlvYSSWt19piRmRpAML7KM85rJc&#10;spI1Sbjqyl4rvrzTA0Vyl87zxtIYp22+Wx6HjPGPWsHw/wDE7XNJCWkqi4tSgjMYQbzjoAewrqfA&#10;mrWGpaZLZ+I7WKWOQlRcqdrIqjAyT1x6d6xZdK8Lx3DtpmrGO9eVofMlUeWiHoVA5HHfFd9NQfuy&#10;RxuNOavLc57WPGd1eWl/pVvp8EMN1MJAzNlkI7Z6V6Toc+kf8Itp8lnrsklzYyJtQL86lvvKv+fe&#10;vNZPBctzNIdJ1C3vwjDlWwzE9NqnkipfFdxfWGrW9tLpv9ntZxqBaqux94H32A6NnmtKlKMlaJnO&#10;k5axZ7/eR+GLq81qXWIob14Y08i4ljIdpCvA+o71lX1tBpvi/QNYtIzeXkakyEttEezHH+FZHhLT&#10;5vGr2F3Pd2jzxWu+5CXJiMrY4LEjhhxx3Nd14esMac0usnzJG2xygnOwrkA57EnH5VxTbj7rYk6l&#10;tSpb3yza5qFjeaUiXUj+dNNy+9H5RQDwp9apab4ivrDVlN/aQQWhlaPzHgVo4QRxt9GrpbjTxBpE&#10;wu7tBeSSoY443JZ9pySTjjjj2qj4jjex8LT6hNoyXILFrUZ3NvPAQg9evWsYpbGji5MtGxivNBuL&#10;64uBHbWzbIWQZL5Gdv1NaKjTpoGF9cJcMkCmKFFw8T+7fTNcf5N1pWp2a6lHG6GFTNYySF2SQrkl&#10;QO31q9pd9MsGq3StILSZCYgv3mA44HZRSlTaNIycPi3OhdtNvLa0jkj+1qSJFdmJ2+5Pb6UtjYad&#10;ZSNJazSi6mlMxjScqqnscA4zWHY6fZX3htHheeEoTMrPPuDn34HHXinJ/Z6wPLHBJ5MyKVlY8s56&#10;ZI7fSoGpHTX0UVxqMuoWl8YZGj8pUn+Zd/G48GpdSuP7PjgUot2jKFUCMD5u+B29cmsa/iVv7Pnl&#10;tGAjILLGQFTsOO3/ANeuhjhtbjQvtV5bG4iZiqKwwwz0ye1JVGhODcrmDeTabqFzHHcW7PMrqisn&#10;JbPcgYwRWjf2S6bbpGkjIHHzMR+Q46VHFcw+ctmDGnkHGBDgn056t9RTRr9sjz6dc2bzR+aHJkBx&#10;EOhDHHXvVe01sy4RnHfYs2l20FjeSNukSQDcE74HQVl6pqEVjocE0cO9NnlspX7zNyd2PvD/AOtW&#10;vf2ayadcCwlkFvJgDCYIH17VxniO6kt3jPltaxRnhnOSvP8AM1CjvI2nByirFyGTQ7eF9SkdFkV/&#10;MaLBQ7wOAB0OPerdhqUUmm2f2iC6u/OlBhZo+MZ5Yv2ArBwkVq/9sxQS2kwLxlH3Bx3LY6n2rat4&#10;J7Wxt7qxiW7smZFV5JCIUUf3gOFx79aEnfU5JWTQ/TL/AF6PW75BYP5sEThIpGwi88EDoTjml1/U&#10;reewinsrm2hmtzukaH5VZ8cq+PX1Fal1Yw+Y91ILiOQP5l1mUvEFUdVx0BrN02eKzv44d1pbxSA+&#10;YyQcPu6cHvVSjZBGSTv0NJL6STwpp+oW2mQRoG3TQxMW2juQa0PCv715Lppd+F3LIQPlZjkKQfpm&#10;r+iwxrb/AGaO1dIJkdWj2BQd3U4FYmi6Tc6dbXiXEN3G6SswUDmRQMK3PQYqYppG6gpJNHI+JNBu&#10;dbk1i1vfIm1i2lFxagMCkobqn8qddLAnhK5jEf2MxlYPszsN0jjAdRngDNW73UbOz1CG4tHuZ7tJ&#10;fII3LsjjIyWYn7xyMfjVr7MviXWbb/R3exuQJl8psMGHXnoB6muuNXmtcJNbHJ+HNN1C7EuhXDQw&#10;xyM3yM5YRR9d2ewX+9XoVlHDpfg2z07w/dTzqk0wuroDYXVRliP7q8/U1BDaaKba8htZJLeKeMxt&#10;cli7SbTynqUz0H407TLaPS7C/Jdm82ZmVj91QdvUfh0qKklKWhcLWsjO8aR6hNHY2WhqqatNFHLM&#10;JDgmAcAZPcHk/hVeGW+0m+vLHR18zVTCNss90WMMR4OAej5JJauk0y1u54dH1a8kVljRjMrDadjE&#10;gc9uxqj4v0yHS4LzXrS1eTUI4tsQjBPmBjxx6806c7Gytaxg+G9XHgO1sI9Rnk1C/wBVuHhWZpTI&#10;kSZPzkNkEk9/ar2uQT6he25hginWRWSKO4XeUY/xf4CmP4WF3ZQwyQyGVRGyCTnaBg5H0Oa1pbW9&#10;hCW8xE7GXd5g+UqeuAamcnF3IdNSdzEu4beXVor7V2PmrbrDNLOf3bqv8DL0I/lXFaOsmoXWo6XD&#10;KLTQJpzdLciLKKykkIrY4BH4V3njfTtSkivIgvmRX0DMseMNx2z2rkNFF/oegado00P7q/glhNsc&#10;kK2Cd49McfnWkKt1qKdJtbF28ux9ht1mvTqFvtCxXOVTyn/u8dRjvXJal4muobGD7RGwu7SZrdJf&#10;s+5mgbqXbq2B0qa/ePw3Z6e08iS2BkTdwJJBMOv7vuPSq+qapeReL7nWPsuLBrcF0mTZFM4H3Cox&#10;g8/SuqjU6M53SsYetXdvHeQIbG31CCK2JimQlWmJPyyE9/Q+ldF4C8Uz6dpbT3j314ANs8Rk3lFP&#10;GUzyMcVD4R8OjXbtbrRtOu9ZP2dZ10jLQpbsxOUOfzGOOav6t8L9W8J3kOseJIZ7GzM3nBUIuNgJ&#10;+623p6V2PkkroUcLzrc9K+FulaDfeF7yfVJLuO4j33MFuD8yHna2RznHUV454psL7U/FCnXLy6/s&#10;zIX7ZISwhT+8qE/e/WvU9M1mO21LTJPC7PaRIWDPcn/WK3IyO2aTUG0/XNR/4nttbiFmIkSP5VAP&#10;Uj1INcEKjhLU61GPIzhtWtrW0RH8L6rNdWJuVkcOoR5MDBdh0HtXVfC7xj4fhvJtV16O+/tGNnt4&#10;ZIpFwE9SepOcdK5uDwDq1jO227trbTUuGfcMPIIhyMr0Ga0PDvhfTJ5JSfIS33tKjlw2GJ7Z6ZPU&#10;VnVjzdTndRR6nqNhqel3FkrQRL/aU8pWISDkL1JzWHe3E2o6iNTilk/cyhA6nkkcdPTNZDXAg1G1&#10;soJo7grI0SmP+HPXB7itO+1C4+zWlqZWFtZKzBPKCZX+8SOvPSuWMe5TldbjfEWsyeXFf3MeGiVl&#10;d4x2Hf61h3eiadqSLeG3lRriEKZm6+3HTp+ddFI0NqrR435jY5LZyWHP8/zqldS3s2lT20cj2u4I&#10;Nr4QFB6ClFWlc0i7WtuR61pHg7R/BU81hfK18kTRpp0SrsHH3m9M9fxrxK5vLj+xraJQyyTkhIY2&#10;IRcnqfpXvvw303Sb/SdRS4smkn8uSVY9wZXP3X5+nIry688NTLe3Mt40VjZCRPsrZBIKHgH+7nNd&#10;1OF0ZTam/e3Nx0/snwRod0MPchTCsJG4mQc9eoPJPpW38NfEWm2+kJDfx3zyXNwSbi1GTET0HUVx&#10;2pLqdneva/a/ttlbAyxEDZHuKdd5+8ecUvgm20XzYptYgvprmKErcFGxC0ZGUZT6546VoqNtxVKm&#10;ho6tpbRarLfapq1zlZN8TM37wDd329SOvNdfoniC8vvtd7e6ktzFZypaSTop3PkZDYPpx+deW+LL&#10;q+/4lum6TYrHHMHmDoCzEL/f/rXQTvdf8K8muJoZ49Qmn3rBAuRMTxubHQAZP4USh1J5m7XKfxCt&#10;10++m1K0H2qaWIhW6eST1z9RxisXwi3iO9lhuI7WOYB8FbmXarL6huoAr2Pw3pNvf+GbGG0jKWJu&#10;NnzfvHyFBwSepPP50muWejtpdtHq06wwh3jgW2QRGQ56Me3H5miMk1Zo0tTe+47whomm3sMlp/bN&#10;lK1uF22seDHG3Ugn0rR07T9EsLya/M1rZMZDGYoSSkzH9FxWJoNjochlbQdLa3jU7ovPYrJMc8qD&#10;/FWJ4murj+1W/s+ynFt5u9xMm3agPPB5/God+hEubaLPVr77P4hjex02aLy9P24IA8uQjuPU9q6K&#10;K3tIPD9lYy2dq1wn3lwGUg5zn35ryrwld6rqEM6aJYGC2gfEkmTukb+QFdJLqerLEGkVIB90y9fm&#10;Hc/StY3WrOeVWrBWOovLfSrUPHDbxRJsUCNOFT+9k1iS6NpF2lxsXyI40yWDng/1Nc9NHqk+po2p&#10;TSDTnZSjxDJde9dHYXem2/l/Zd8tu0o3AfMT7n0zTbbepHNO3M2YE3hq8mRJ7fUraGGAY+zzIFDj&#10;PQEd/rWfqeo6d/ammR2N1c2xW7FvdRtgJtxw613MtvLdfad9i/lOS2zpj2rkr/RdAnkNtftLGpUF&#10;IoGP38927e9TOmmaRnd+8Q6T4kvft72/mJBbrcqxWQDcwVuqntmsf4l6Vda9YXUhaCGIMZUkhJaZ&#10;U3dM9ge5rVbQo5r+KK1aO02ybm3cgx9/xNVo/Dt9Hq8175ryWZO2WPndsJ4XHpj0rKEJp6FRWt0z&#10;zVPAul2MDWutX1xL9rCtZBG3eWevJ7k+lVoNL8XQefY6fYvPdS/vY5yAiQw5wFf/AOvXrfjrwjod&#10;nqcd7psgW7uJIjGGkJW3UjgD0rkvF1/qHh/wzqBfUjHcxyASEtvN2N2csR2HT6V0KbvYuUovzMXR&#10;davNP0ctca7Zy3Ltulmt2O+ErkCMr0x/OuD+L/ifUtUtrXTR5hMwMlw7KC8w7ZP8I9q7HXV8NzaI&#10;+oyN9mN1As8aQ/xSDvx7+teI3Nzfy3RuFllL5Lb+v41pRpXlzGDpuUtEdn4D8XWWh6e9jcwLJcSo&#10;Y/MaMM2ewOfur9Kr+JbqS+1C0kgNqb22m3TQxxho8Y4Cgfe465qLw98O9Y8VQtc6XN5yqATK+Itx&#10;PXhuuOlanhHwP4x0Sdtbi+zWcVuzp5lwwG8DqAOv0OMVpOmots09jJe82dd4LtbnxAw1WDRwsdrm&#10;J7N37kY3FuMewHStv4gaJHa+GdIvdP0eyX7DtN3NK7bnZidoYjk7cdvSrmjTXS6jJ9nvbdkuimVE&#10;XyxggHP5mtLxKsmteB9W8KyIsmoW8m6a4HIaQdNvqMdq5FVfNtoDb2R5vYeLbTxHp15Drd9bCeEl&#10;JUEJjDjPCKw5YnjmovDml6Xpniy2uNYuWtLaIqyRoC5cEc8gYyBjFU/h98K9R8RxXMl1fS6e1lcF&#10;fJddvz4z+tb/AIs0u603RpbOWGPMR/cPDFtS4+TOD/tA9a2lZaRY3SdPqbGtaXpGnXdmNNmCyvPh&#10;xcIFVVPO58d8HNSX13c3F1e6fYFHMAYtiHG9ByuG789K4fwVq9xdWUWkyQiO1aQefOWaVkwensM9&#10;a0zqGpr4wuha3ULGJzGm1gAV7uOeR/hXLOlNsFGT3L2t3Gj22sQXl5Nc3KmzQMGn2hZR97b6kGrn&#10;jHTYtQt7LUNPgWRbtQ0A3Almz0Y9s881j2l5aajq01vqUMaJHFtRlQEOgOSyjtmn2k8/9p6rpdtc&#10;FtJ02JJopgMeSzZCLnuCaFTdhRui1qkb6bMIPEMVklsUDGK1mLkAepNddpnxA0826pa2rJKoXCQK&#10;GAiQYBBPIwOteO6VoF14hk1LUdY1iG1S0i5Wdi3mN/cGOM9+aX4cXWrR6hqml2V4D50RWOFGCyTg&#10;N0VzwvrjvVyoaXJcZPc95tdU07xHp95ZyLDA2Spk24llDc8+tc34p0yLQ5JJPIjubm4KIYgdvlYH&#10;LgD2IrI8P6larq1rPdW9yb6GMGdZEKKxXgnI4x6+9dAZLXWreVrryxeqC8KTKUSRWBA59M4rl1vy&#10;s0jdKzK9/C6xbUjm1RPLCvaxqN2Mdm9PWlTxJZada6ZZPYzi6jzGJAuyXDD7inPzCuKsNVmPiJtN&#10;s1UxWzNHcyxsVKHocGusdbXUGgslW7mv4cvbySyAD5e/+8M/Sk6bixKGhqaBcNJHeapdtIs002Le&#10;KYkMgGOo/CrXiPTdI8Q6bbXP+j/abq7j3Q+YVL4OSFYdM9CawIdP1y4lkW6vluLtmDTM6ku7DoAe&#10;g9KhsVuLXSrXUdajjjtW1B0geOTa0cgGduD7CtIXTuh8rWqN+8Fn4T1uXT7pY30+SJriKFGLpHIR&#10;wN3Uc8Z9arCS4uJbcwyLpokTzJBMflDD+HJ4z71qztpuvo8ElsNSkleMF1DJ5Qzndx1Famu6fYyX&#10;dvpup6cL3TopRGlyDhCT124549appSC6fxHCLrk2s209qGimuYyYrm3LeWxDdCH69Pzp8Phn7Eqa&#10;jaG5tHktSFguZtwaQH+E9xx0rsLzw7pVgHn0+Ke7l2GMF4hlIudnzfxHOePSp9K1SS38Ou72n2i4&#10;tIhDIk8QkKOThGU+uM1SSitDTmgtImd4XtNIvPDs66pMrefE0cyxnbulDdCe30rodF8MwRWsdvbv&#10;DFp6xMYUchpYS2cqR355zVaTTI2iit5fIt59VXEkUMWFVlGW69GPBz7U6LR9S0jTJoIrH7ascYYe&#10;TLtdcN93B5yf7tUkmtBc71s9CKznjsbmaNr+K0WECKEggjAHVievPNYPi7VdRvPKGn6hLCGByPNB&#10;3gf8tBg9K6+607R50tru6s4TJcwGKSxkUDJ9V/ukVxPirwdYTxCfS2i04XMXlRwvIT5JTuzduaEo&#10;9TGST6lhYdH0/aXlvLvUJwXdrObMUeBy2OoJ71Lex6d4msoprS+IurOM4jnXgsB0NeRWGmapZ6/a&#10;W9hdSS3cu4SfvDw4PO0+mOa9J8LaHrlvfx/2jL9qZU5VnDbwT2A7im4OLvc0VOT965es7my0zTUt&#10;pElgEoxcXEoyobrtTrlT6EVh20Ol2LSNpyLNAYTcRGWNcKN3KsOgYH9MVo+PjHYlobC5lSSFgrtK&#10;ODuGQF9x3Fea6ot3/wAI1a2s941paPdyPdWci7pCzAESIR/CcdKx5XK6ZPvSd0dRrWu2moafJp81&#10;i7W7bsrG+zaxOcrjpk0zw9p7RkRT3jT7xmUgs3lgf8syT1x6imXeneH9Q0GxWS+WCQ2pZDG+WhkU&#10;9HA6Zx0PrVjwtrWtS2txpV1i7syytbhT8+e4HtWXKlobW7biS6zqVvqEEl1CTZeU0ah+fNToBx16&#10;Vp6nplveRQXUGbe2uECmIYEecg8AdORXZ6DY6Vqnh+OKbSzchnY4VOh7H271b0rwz9h8s28LNboC&#10;Ajx7nBbrj29q3jGyuirROD1/wrqni3XtQj8w21nuV7Rp48LKpADN8vAOeMd65Xxz8OdP0h7b7FqQ&#10;iLoqyCRQQ0pOCFHpXrHimyvnlM2lyuLSRfLaOJSCzgZA2HkZxiuT0nR7PXLa4ub7R7nbbM3mwyMQ&#10;YSP4hmuiM5W8iIyeyVkYHhywv7eA6XfI8Eh3BEQlFYlfUfhWP4bt3h0u+iuNZvImEjK8UspZ9w46&#10;+1evJoNtqXhGOx0G3M2+PdjzsbeeWBPQ4FQx+G9H0+d9T8NadHcyWyqJorxdzSErhkCdznJ3elZP&#10;ldzVKF3I878V6Lp+qeHlXS9HkM1uhkL43MWwA5Ge38WD0rC8GWd2srPqGnK1g9vs3GHazAnqWB59&#10;a9Qm1zUp2j02z0qOKRoyhjSIKH6ja3Y56ZrnJIYtNuIofEV7a2k0zDZbpOfLUHgDA44/nURqPZmU&#10;kk7mjaal4c/tfTLxLNpJ7QeTMZ498WwDO3d3/pXaalc6HeQ2+vRackUCyhY7ZkGZE9c9+a84sI4t&#10;OhvtI0+0kncL54YrvdlU8sAOgHeta08WadeA28txNZbIjxEQ8ase2zqv4VU07aGU5u1kzpofG+hw&#10;6on2OFrSG43KonX50kHUN7eldTfata3mm26Ws5mZPvOBznHC47r7V86aPeT6l4w8uzhkvfKlBaNe&#10;sgHcqfzr0MXcVrtt7C9f7SpZ7iGSMqwyeoxxUTjKNjKz5OZs7+5ka41BNNeGDc0KyRNGhHzf7X+c&#10;VX1C7lvHW1CxxXSR+W6oCFOeM+471wWnfEDUjKX8mecwybI8uG3qOuB1/DNdPD4sj1CC21FVjitJ&#10;F3yxpxIuDgqQazbaQou/Q0ysljAsNpFG00Ax5jE73boTn2rnPGvha68RaMsB02xkmdm2PPnYrAcn&#10;jq2DkA1HqWvxS3v2fTb7ykkDFUlIz7jA6GpNK8UzSaa8Mi/cl4CA7g2PvA+4ohWcXoOM3cp6L4Rs&#10;PD/h1NMluZ5ppj5abo8+WCORn0POBXn2n+FxZ6jeW+sXi3P2V3jitLhiBsbkMM4OK9xW3S702K6m&#10;knt3SD7RFPuJEmDyCD3HvWdLD4X8Q6ymo6pDJeagiBcY+8vauqOISd5GrleXvM8J8A+E/DR0nWbX&#10;xJDcT3iy8kH5YlJ++oHJI9qo+Co7Gz8X3Gkxx2mqwNIY7eZ42yVHO7LYI4zkV9OaLofh/TpLbTdO&#10;gjtgd8i3sg5bd95MmvO/FkOiR61JdS2dhb3CT/IMFTJxgkMOn8q6Y4iMti3KHMrFS1+H9tearqk0&#10;ltJp0CRr9nuUYxRtIcHafUHnFSa34U0eFJv7Ljj1MSRqyD7QfMgkHDKy9GB6j1rpbvUtStdGhtNV&#10;HlW11hYJkw5UYyBtPtxmqmqxPfaTJHpWi2731yUCspKEY/2OpJ9q551XJ2FVk7WR5L4V8HnV9Z1T&#10;RNS1mDT4mDS2SXCZieQDJVSfuN9OtbPgrS7Lw9qUvmXlvdQSYQ4bBjYHkY6/lWrpvhDWby5uodSv&#10;5tEuAcxw3Ue7zWHOB/d9vWsPUdCNsVuHW+v0tL1ftGU2DaeSyk8+xFFSTtykXnFpbHbeO/Dt1daY&#10;l5bTvchHLGTcBJs4P481Hpmr3kniaG01uye1aSABXZdrIMfK3oea6m5On3FlAtq13HFLEpt5IWAE&#10;R7xyA9axtRuLaTW/7OvQLCUQg280oaTa2ccD+76+lcieljnc1exmeI/iJNpHiBdNe3NyjZjeaUsm&#10;7PdccGtnwtqmkx2eohtLZoAwMVy58vyWH55H865u6WTXdTj0uaCw1K6sjufb8jbRxlQar3GlOsmo&#10;WdjZXsVuSTPtYgfL12sf5flWbpo2p3ir31PSdS1NdU0K0ubXU7HUHgxuMcO18dNrYHP1qrq9vE1q&#10;0lzbRxuCGaRkORxyBg9ay9NvLNdECWNw5MiCJdnylSBwGHT8a1bdLXUJP38ksdwkYjU4KZbGM++O&#10;lVGDSvczn7zdjmrK2XT9TiuI5YEViB8jEOCeQ2D3+lbl/FH5ial/aN5dT7huim5VucZJ7ms7XdFu&#10;Dp4a4BN7at++MMhcEdifTj0rHGo3VtqPkzOJwAFUp8wYdaGpAk2rGzHqWoNq7xXKNGuflCOCqkd/&#10;rW1aXWseVJM1raebJmNcc9epwfauesJtPm1R21SJ0geAtDFD8jNKD6jP410+hvGdJmN3dOGtl3W4&#10;A2475J68VcUkaWSRmeLNO03U7q00zVdPsbycnmG7gYsMDrv7fSsnTtfX4ePcWMngm5vtFmz5M2n4&#10;Z7ckYKndg7T9a6bU1fUUtZ45IFZVBllVt7FvU1z/AIv0/wAVi0fbq9peWMgxMZYdsgX0DDAFbRbk&#10;rHRTquMWomTp3inw/wCKdQit01Y6JcJ/qbbUbpx5g7oWBwR7fhWvri3HhzXdOM1jGxlG1ZUl5x/s&#10;sSF4681443gaG61n+zlvCJZQzQLK4IyOcM38I/CvSdIhuo/C9ppusQgmEfuZ45lnVCOByeD7g1c6&#10;ajbU1hfkO7sraz1y6S+ubH7RcxnBzGrTA9m3LWH8UvDtzZ28N7fw2txpBcB4I2CFM93Yrha53RdN&#10;1XTr+K7MljbbGyZrCVrYyr1w8Yyprq4/Fa3NvcwfaJbckMrNcrlGHoCeDVJyWgqk7WszBh8D/D+/&#10;gtLpI57a5Xkf8THeJV9D/CR9K3dX8Yaf4ctI7EWesRQwMqRXlsgmihPYNk5xWZJprXPh/wC02t1I&#10;2l3HzSQPjNpJnnaRyF9CPWqNnZ6tJYXNnpZu7kW0ReQsqsxX2znetZybl8RpKc5e6nobV946ZoYJ&#10;vE+pPBDET5cttDgTDtnH8qSTUtE8ezx6VJDcT/ZSXt7p1MRVfQHrg+nIrhdG8YaH4g0+58J+LLRN&#10;Jcn/AEa+K7DuHZsj5f5U3SJX0HX5dPsf7XsL1ABHdPKkkMqnoMY7+oOKn2clqtyqXLJ+9sb8fhoe&#10;D/Ex1nSLfy1Y4vELFVdc9QBxmu31PWNJ1u1W40y58u82hZLZoVdZl9HU8H69a5i38XTXkd3o+paN&#10;exlIC73VunmOvrle/r3qpo1roDeV/ZuvS295KP3S3kJtxJ7BsYyfyp805fEF/s9DO8TaVLpt091p&#10;unahpF8WDq2myt9nB/2lB2gGtCw8QW9/YH+1L6C6KEmaN2ydw9fSuK8QX9pp99d+Zp+q7gxjurKe&#10;d5ACD99UGCVPtVLQZPh14iv1sEkj0ya6UpLHK7xIG7MpJ4OexNX7PmWpzR5pM77U9R1Kzure9t7S&#10;0bSPLDwzfZhMAw6qwTnHvXWaZ4z0bxbp5a88Pafa6hbYEV5aMsjL6dQCK8vuPDGkfD3V4F1DVdUi&#10;trhQ0UqJ5ilgeOQelbWtRafcaimsW0xsHu49vnWMnlrI3bzFI61jKilqjpp2S3Kt/G011jSxtuy2&#10;SCRn8aw/E+oaxaoI0uUXqrfxAnvxV7Vryxu0EOn2P2K3hTMk7Scse7Enr9K5bVJDqTR6fo91cyyH&#10;iSS5hEKRju2cksPetKMLnCo9ye21o6aqiOR7qV+sSdWPual1my1a90o3E3nIzrlY+Onenad4dmtz&#10;PDBcW7zxLl7hhtBBH8IrofDM0Om28yaw7EhQsQPOT6n/ABq5qMdUKn7jvueQ2MUttqBt7vfCuDl2&#10;UnH1rXkm0q1tZfs84jmVeFdMZz1Knofxrd+I0Fiqm7m3C4mO6G2jxtC9mc9efSqHwl8FL4v1JodS&#10;vGs7deIxsDbj3GOordNSXMVW5afvX0ZgaY019cxy28LvCG+d5eFJ9sda9Y0G1e8tIbVI4FaQbQ4w&#10;DJ68da39R8E6b4d0029jbyfaFHyp1z747VgeFdF1W11UXci3kLKMttOWKn+6P4frXPUkp7Eunb34&#10;s07a3axu4tPjSSJA4Di3XMme3P8AjXWWxS0s1t1tVaXduVnGdn+JNcxYR3Fhrk88gkaGQ7o2U4A/&#10;H+ddVayvfnzbiaJBjChB2HcVyVXqS5vntYo69ef2Pbhrqxt5J5Mkdd49OPu4pZms59Ntms1t2kdM&#10;yh2yEY/TrUXiXRY7uKN5BPLCASwjbLOe2T2rD03S57HyWltntZWB+VwPwxjt9ea2UVy3HOEtJRZ1&#10;OlRrqez99FEsabXy+N2PQVckvktpI0hhVUTjcy8k+tcZpc90dXXzI2WHJByMD8K37q4aMGUIzqg5&#10;xySfQVzSdtCI3u4snu9Stojsu9wSTtH96T2NY8NpNqEreQvlsPmRFblR+NJaN5l017dQxqScAM+S&#10;B6BavwTOlwEjtxErE/O/3nz9Ogpt23Kemxmava6jI6q+oGG3RgZBGckjuKu6JrYguXWzVWwwCs55&#10;2+9a0liLtA91dxiMLtCwptX3Ge9ZOq2uj2cCW9ir5AJd+mffihuLWhWk1c077WRFdurpG7OcmVz8&#10;v/16rHVrq9crbkRx4+aU8cewqDxJPayWsP2G3LPGoT5Bnce5JNZ13fW9jbxvPcqsyEbLcjAGe7Hv&#10;z2ojF9BSjdKx0ej217FYSRxSSwxt1OwlnP4cn+la2m3qJBHHczRxDdsEeP3jkdSay9F1aWKEXVxd&#10;TTXEi7IlU4xn37VLiGYySzwmNQdoKdz35qlJJmDTktTcTUHupZbeB0tYgADIc5b/AGRitPTLLbFG&#10;kNxbyHfli4xx/OuUinhgG4bl2DgYzmrdtfO94sLRtCHHzYySy+ntWqlcjWGqNeLRbW+1cfaJmaEZ&#10;zL2J9AK25tJtYcWtqTJI69uoFZltcwXF5EkBETIv3W6ceuKdqN1rVnN5lpCY2cfu8DMjDv8AQVtB&#10;qxXPKTHS28yRGzdBvjIJYD7v1qWeGRkSRZANufusMYPUVUjGpEK08rM84zJzjp2NWomtBbtJJJGf&#10;l2/e2j6D1qZUoMt4lqxSmtzCQ2ze6MDlQcmrM371LhnaQbkKnYOT7e1Ph1N5LxLTT4VumDcgEbVI&#10;9TVi5jNxMY5bhYk28knqe/SsnhYs0hik2c/NOJbGe3hjVpgQi57DPJNVQLm3liSTKRtwG9R7Vv8A&#10;9lwJfltPywMZLu/y8ep9Kz9UhuLryZSjkLwR0GP8K454NnYqsJqwt1b+VYm6R12xNkqv3nFU763u&#10;dswsdySypwScADHer6XDraECINKoIxj71TW7GaDzIYxJIM7Tuwo+v0rkacWNJN2MPSFkS0ZJQDKw&#10;weDjHrW1YWiQXHmXD+fC+CEAwFH+NMt7VmtnIQGUHdnsT3rQBAgEOxRMMcA5xR1G1Zlq8mtVtVj8&#10;0CLb8i9zjtWUs9rd3US2sglaOXlM7R8w4B9TTvEBkTQJiVVTkAybctn0Fc54cMMt1PAGeOTys+ar&#10;8jHTFEjXl925sXFxeWjOrCTCgnYAOufQ8VDrNzHeXFlHcx3MauB5bRDBJx/F7VVsJzcs6zzTSqqs&#10;AQRvPNTWVi+pXMkdrdyqsDsyo/8ArCAMHj096umlcxdOxx/izQNevof7MOoLE0hLCRDhVTPQsO9e&#10;W32m6poPiq3+wSm5eKVSHVSUc9x717XquiTSKyPdSwAEhijZJHqAe9c7r2g311qENvYR+VbW5EjT&#10;T5UlCvOD3Y130aitYc6UWuVowdB0zxd4m1wXmlww6fafag0r+b8rHqcj1ru2tfC+nXluba1uNQuj&#10;I3mI0/COTySRjA9hXL+GvE1xosF5Yqcwxl43SNeUGOlRfD/VBNBqN7qCXDhJT9ngCDao9T3OamT6&#10;nE6LXQ9JTVLUTX1jbviZ2Tcy4KgY4UZ71HqBiu9NaO3iWJoDvcyncQw7HsfoK5eRr6a/kureFAZk&#10;yWkIVU9qy9I1XUry2urPWJHisY3IR4lALE+hNc6q9RypyjtsblmlpezGOVmaYf6uIqAp98mqGq6Z&#10;Yr4mkmLRxxRgiDB3HOOTn/CrOki1uLMXFtJJJdW8ZjjWRMDb0z71UsllbU4kmVWAbcfbtmmq+jNa&#10;VJ79CjfTTrpEt9nbcPEYA+MlVzyceuK88v7N7rTd7SKIVdxEoOeO59yT3r1DxPD52kSaZZyRxlGD&#10;SswzjJ6Vg6j4cit5dPuoSUhgXPlM3V+5NKlNJXOyVuU4mx06S8XTtHsLOYW8DGS4OD8+FJ5/HArR&#10;svAslro8zTeH5r2/lbznudx2ww/3AFrv7Xa7o9lGEvXQ/KhCAjvn/GlstQ1aCdheXtnZIDsKrIXM&#10;pPAHy8V0QrNy0OF1VFaI8xsfBt5e6e9xdXghYMVgt41IZVA6lgMA/qa9E0HwlpEPgl5reyxd3sIi&#10;fzF3Ss5/jy2SPxrMutev9D8Xx28EKxpPJuuV5PmHoNo6AVseJvE0ci287Ws9pNbvv+xQZKenzHqT&#10;3x71tOrK5g6zUtEVbKSbQ7MLeBGW1Kxx5cL/AMAAA+Y9c1taP4r0W6udT0+S68ue5dVSCAblkGOz&#10;fw49ByayriytNf0i6s3kitNQndZBKWO4nHCn0/CuOtNG03SPGLape3YRNOAjNvISd8h/5aAjsKnS&#10;d2zGbVudM9F8P6leXD60moNKYtPcLDKRgqCOevVulbFjfSJplvOT9oVIzue4GX/4Co7njntXKW94&#10;tjrf2S91Td/akfnxzwRAqwA67G79BXQabq1vZTWOlX1xHHLfRlxJs2gEHgNjua5pblqom0zpNMkt&#10;NSSN76OMK658xjmTB4IrGvbHTo4Z5NB1qMWNq/lyCfBfA6hR361VttSjfWr/AEpo0SN4T5HlNjjt&#10;7ms3xhfWmj+G4bq0sSwkyHiCZLMB1LDp3zThJvQ1jzPQ6HVdHWfwTe21netMifMJreMncT/dHHTp&#10;WTpslta+FLKPbM6WeP8ARzyXbtuboDUHgTxadZi8mLFpEtud8SSEnOMdT2p+pLo9h4auNPu9WC2g&#10;yxkhQt8zHGMetTK6dmLn5lbaxYvobfSo31qaN7uO5mRIY4H3BCR93J967Dw5fW9xpV5BeOI3iGZF&#10;Q7jH6Kfes/UtL06y+FsEdvcxzrI8ciSS5YE444Heqfw/ghtYLpXkWSW4Ys0vQb8fcwecilNJx0NI&#10;Ll5ZXGDz9c1mCPSVa4eBsmKEZfjjk1c8U6jrWj39npkhhgV3BeNlDDPdT74rn9Q1zXfDi6pceHdQ&#10;khnVQrRwW8ZG1TySxGR61Je3ltLq1j/pk99IQszyy4csDyz47kGk4+7Y6vbR5nodnb61eWeozM6v&#10;LEFWNc9ASPToKc8NtqVh9jSOzmuThy5UMV55BJ4/KuAj1TTZtavNPu7idE3f6LIWGC2c4J6j6Vp3&#10;X9qajBciG8s7a13KEmCHgd+BQk4o5vbST3K3jG0sdHtCz6bc752KIWkAiSMc5Ujoc+tcZrHi2OPw&#10;8L6LVVupkVbZrGJTiRs8ZI4bHAr1oRQatpMul3txBdW2wJ5aIQy8feLe/XFebeIfAOlaFfJrmnrc&#10;XlovGUj+ZW6Ajt1710U5RktRcsKy31O38MasutWMEM0ctzMbPdNJbyeUkUi/3weGz0/CtS10FtSm&#10;s7mCSDdAhJQzLJvPqCDj2rhtF0DULjT4WumutGidvLSZPmZR1/eAHAye5zWLoqanpGma7c28009z&#10;p86xvIzAg/NztHpirlTTWhj7OcF7p7layTWaX91dBoxEE/dg528AfhVQjc8f2uYW8lyrR8Z2qByM&#10;k+tc94V8TTax4VkuLlpEkYFJXMZ2Y/nj3q1bRtdWtvJJcW9w0MkcqskpZWAzkYPOK45u2h0UZPl1&#10;OcvfsUUk321YIhcyZaELtUuDgOM8AmtrSryTRNAluLe3DrasdkZ+6I26nPfnNa2qaI15dw3Vvaie&#10;eRyRHJGHVAw6ken8qoo0Flp8trIhEqxsgUhmWbJ5H+HpWbnqmbShcq3LrNKs0zeVG8alEAyMkcED&#10;8a0tVt2i0Kze5eCEhtyxnLEt2wo5NdJBDp50i3kjVYmgVUYhQdvHy89fasvU3uEgWO3yJHYb5iBn&#10;Z3Htn1FbSmkkOlGxQ8OXN6sLssvnFFCebgqAN2SAG9q2bab7fYyTMGwx+VJBg/Kcce1ZNvP9jtcW&#10;Y2zBv3m5dwye4z7VbEk1tpMEcIAkDj537A5JPuDWPPZ6Gijd6Fu5m/0HbNFBHdITGJQ2TGh7jB6n&#10;9KytVea1tEggjMzxkthR90+ue9E1k095HNFEI5dqyZJ+XI6cfWrsENxEzzO4uHdNshBzznmtZtyj&#10;qNe7IbKslxqEKXIDoIg+QMc45FZmt282wzWckAkeFgjMoyCTzj0q9NqUd2/2iNGRUXywFGe/OMVH&#10;evC9msqoF8kfd6deuawVR3KueReO/DNybyzks/3s+clyRsTpuJ/AYHvXMwWwn13OtAzSpN9pA3gw&#10;RgcBWB4b6V6nq63505hYwwxxIphkMgLHLnO4e9RHwVY2nh83F95hYIZFm3bklZiMKR0Heu2jVb0F&#10;OzRo+H/hp4ZvbyXWF1bUbDX7gC5sGtpwqw7R90KOgz69ulO1HVNZ8K20sXxE0M60jRukEgf75P3C&#10;wPBqv4V1K48Ozm/vNOU28V4koAfczrjAOeo9cGup+LF94f8AGdvFLZzT3UNsNrrH8od+oAz6Z611&#10;xlfRmcKqvaf3nAeHdVuoNNtp9PaztHspvMlmSPDTMf4TnOQOmBiuh1cWniLWDfRWM8jCPEkESbAW&#10;xliAPzqt4evtN0jxFBZ/Y4II5YCGaOPzZVdRgkluBnP4Cq1jqEdhe3DeZLHezKiRRq+1T1BL+n9c&#10;1k7tu5FarBJ2NfVdNt7i1ka3humSRIoQANqxtg8HPJJPGelef3cFoLe7/wCJfKJIULBGf/loDhiB&#10;2A9663XvFGsTafdNcxWk1yLXyIY5IcNDtPMiBepxjk9MV560l/qlsljZxo95IrO2FJkYA9fUk962&#10;5dEjgbctkb0OqbYYNPCSRO67JPKjBZwf4s9vauls7KW+RESR1SFlUGRSMIv3gf5ip/Bng++0+/i1&#10;rdajbbK3kTZO/I+YH3GOKu29xeMdQv7z7DaWzb1KM53qR/EPX6UQw6vdlOpyLuyfVY9Ct7oYuVvJ&#10;DIpJQ5/D2rQm8P2sb/apmIeRjIVc5Vm7j6YryjVfFGl6ZDAtqqK+C0ki8iRlPb0rS0Pxvcatal5I&#10;7k2Ns5YrH8zE46GtVBLoZOrWvoeieHbe3jvJVtgtmJVP7xQFUcdB/hUfiLwparpNmyWX2y3WQsSG&#10;Byf73PU5/IVw914nutS08tZuYEsCD5v95v7uO59ataX471HaLXNrdiQArhipCnrkdAaalyA5VE72&#10;Mz4jW0l3pGoaTYaM6fb0UPc4PGGAAHYZ9ua6Xwl4Nu9L8GXmkXywR6nc7PstyOTb245I56nr+ddZ&#10;oWt6beW5hHnyLFlivkfISO4PqPSq+rS3dheG3+y+TN5at+8Yv8r9NwPf2+laqaaNnUfJZI8Q1201&#10;bWfHd9YTGO2s2CrbxRuVb5cKCO+DzkD1r0KPQPs/haeBLib7HbPgK4JmDj7yL7Egde1dXpMNn9o3&#10;31nbNMq5W5dPmU9Rx2p97JJeWt1CrbJppC+9V5Y+tJtWCdaNkkjn/htqd1Lo91b6oW03ULciaCyk&#10;wPMkbhdoHfaOlVtf12Ow0qeHW7yzuWGRAqw/MG9CT/OsPB8P+NG1LVJJnt5Lq1QXLtgQKD8+D3bm&#10;sD4t6g0PiE6bBanWIYbuW6+XKB4jwgLAZ6cms4QNeSUn7q3N7QvHguNSs7FZtOcRDEbxZCg9SBn+&#10;KtHVfEG248uO1leaSRf3cqD95z03dkPv1rxbRLDX59b0/UrXRR5AmysSgkLzyPX8a9e11b6619Le&#10;ysZEiEaqg8osUJb7zeoqKuHlGV0axoSS94t6v8QNF0/w9NYxyPFIJf8ASIlOwuwPAyOwNT22sxq8&#10;X9sXv2O1jtQ3lAh2LEElh69gK8Q+I2knT/Etza+ZK+0jexUgkn/PSoLBri+1BI7m5aKJ7bguMjCf&#10;WtZUm9TgqYeSd7nu3hPxBDqelR6Zb3S3N9eSqIkklAMS5+7n+dSvq+qWmp382jiKcIwhnMpGwOOy&#10;44FePxX3hDSl077LNfTXG8m8bIX5h0Ckfw0zRvGU1rnT4v34lnJO18A55wO+T0zS5SLrZan0Rpnx&#10;DmaSIXtk0YePy32sGdiOpGOg9zSWcljq95Nd6f5uLdjg7gAnqT6/hXiPiLVGXSTqVjFPbCVijpGf&#10;uZ6gnq3ua3fDHiSfWoLfT7FxAiFVnEabSyjoB9e9ZuMlqaQpvdHrmoaRb3mL20ufKI2+ZM3yqzZ7&#10;54/CtTX7iA28y/bGa5j2kBQMSEDuelZV1p11H4djbWbayS3RtsERfoTyZGH0qrpVzbvFL9hlEsSy&#10;Bv3hByfQVbkOS6NkupRWupaNDCqeTdykiSV+CR2A965/XPhOdVt7WO31AXEaMGmSfB3dyCR0UD8a&#10;6K4uNYhS7ureOIZVkGUG1MjHPuaf4W1E6TpC3MdzvDArM8hyTJ3BU8gY4q0+SzLUpU9bGP4c+FOn&#10;voTx61OI0uJiqxR8IkWeMHqaNN+EPg/THlaxtIr0iVigmGdqjocVk+NvEWqaXeW8hkEltcAeUVbI&#10;VQegArY0nVtQu4zNZ3COzxZGTg47tgdaftpplfWK+60RYn8K2tsi39nBDBg5EOMISOpx2ye1cF4y&#10;8FX2saiuoymZGypSJZA4VQecDoB7GvTl1O6k02P7ZaPGChEavwCB9P1qh9oeS5ClUVEw2F6DPbNT&#10;z63M3Wlf3keO+OtD16bfp+kwXJs5WZppWXa/ljGWwOi5rrdPUWOnRFtESSewskWVoQU85wOXKk9+&#10;ma6Hxl/bEepx6lozyzzeV5e9I/lAx0x6A/nXA67qeuQ6nbxXE0st3LCFYR8ZU9cL6g1nUUprQ1Sl&#10;Je6jprDWJrmK80e1sBFHdQ7mK9cgg/mKs6rHFpdnaTzsLqS3t3juYeGPz8HZ/tY/KsqO3nXTDcRz&#10;phcrKDKRLtx0IHfPNcaY9WuLq9vNNjnW1tFR5AgJEingFc9SetYwhK10w9nO+h2uh+D/AATaJbtJ&#10;qUIiuVE7JDKcqpH3Dj+L3rc0HTfDd1dafDDa2l1OkMgnkVFBCDOxQQOXNeSeEbrULzUNRbc95eb3&#10;cxGEID04J6AgZ+tdj4b8QQ6cbry9PuDcwyAMuArRgjr9K05pxeo5VJ21ZzfjLw/4lXxVG1jHZ2mm&#10;3MjmATp8rADlG7jOO/WtzRo9DObqyt7Kxup7Tybm2lnxHIU5VhuOOGwa3YvFdhrEM+h29tcJOqDz&#10;gse8svXHsak1D4daJrFnDc2t1/Zlz5RfJjMgTB6kHg0TqRkrbDjUTVnoea+MPDT2+nWuoyeYragx&#10;L28X+p8wfe4XqO9ZvhnwXNpWsvb3dxDP56j7OYX+Q5Gdw+npXeTeC9c0rSW0n7aNUgfIiuY3P7lz&#10;zu4+6D0wK52z8EeLbayAttPurm/LY3s4EaRfxbueufSiM3y8tzRQlLaxpLYy6tbzac0kdssyfJKn&#10;+sZB1bHXk1asI9H0jUdP0uw+0XMs0kaSTyyEhGPG76e3TiuQ8c6Dreharpps9Xnm1O8xEwRfLEJ7&#10;DOeeTXb6F4V1PTZ5IfE4eFm5l8pQxDAcMXHTms3C3UUac7Xb0MzWru+0W9u7HR40FrLIwn86NXSc&#10;hvvjjg+nPSrHh+x1DX7hb5oxBaoTCznjOeTjHIzjrXQ2+ipeT2nhyKNBcXX7yN0kIWYqCSoJ6Grf&#10;h9dSvI002wiW2EMjJKkybWA/9m+tU2lEVupXFkyvJHNMsbTo4WVm6beRyOQa4fTTqHizxbZWGlXl&#10;zcx290s1zFJCuECkF3U9zj9M17Pq1lptsts0FiY5EjKcsXySMHGe5NcFptvItvc6jZ26xS6cGZTC&#10;hRmduGiLd+OSKmDSdwVm+bsad9dXVjqt+qWqKHk8xoYhjMHZwo9vTrVRtatrW9mXSYLmSKOIzyRs&#10;+8MTwCqnlT/hXlvizxF4y8QagPJtDaPEymN4wVdiOAAe49q15G12NJNO062F9qL2/lX0xJHkMTy+&#10;R2H6VUoSe7JjSnJc0lY9P0DXdGvYoru9u3jUsSI1AJ3KMkEnoap6bqGlrp+oxW95LIkrefbqPmEh&#10;5Hzk/WvJfEllN4W1q0ikkieOW32NLG2UeRh98E8c10mjLZWHhrTdTfdqalwwNvINsXPKYH8Xrmp5&#10;XHqRyO+56Ha6nd6p4eS2kaJ7mF3kQn5Gzj7y/wAqv6brUltbPd6zDLHYx2nmXzB9xV+QVU9Sen51&#10;g2c1tLqVstnKswtog1qWiDFVP8LDueajttc0/faeH7u2muJHuFF4fJJbYW5JPbA4op2bCVO5J4Fv&#10;tH1LXBLPfTS6XEWCLKhLRgjOATzx6+tXtPvtPu2vNZhiW6tZ5BG1tOpR4UHG5R2Zsda4fWfDeqQ+&#10;N7pfD9s9lp9xKY2/eYRos5AznIOO9d/D/Yi6TNFEkUV80SxrJvLDcOwFbT5VsDhZbnF2S+ZeavqW&#10;leH1EVteJiKP5ZQpHDj1G4Y4981FN4k8Sabfi5ithDAzCKWYQh3iaTorD2zVbUNRtRrEN/qkSwXG&#10;nhkMiSECZgMhdo6duaYI/EV3o8c1mIbptVUzpukLNEV9R/ex0p/FuUoya2Oztp7F7GLT9Sube9uF&#10;k3zyS42SDGOnUGvPvGvgvVLS7ng0pp3trfMsVuU8zzFbBGG6j0/AV1Xg3w3LZXBXUvMhlaMuzzBW&#10;km7/ADZPJ9MVsa9Mun6hYXlpqF/ma2fISPcpTP3G7jkdKw9qk2jWEeR+8eeW1tqyeGPseuWr2ttd&#10;sCZLlB5iMg2suR83PHWrfhDVIrKxsfLuITLZTGPE0ZLMoOfxrRvJNYutb4mubvC+YrPGCiKfXuc9&#10;PwrmtIhlPiqSHVjLb3A3TRS3HETgc7fXpx6UlFPUqbbe1j0LwP4ruI9QFjcXmLaWYygxxk7GzlAR&#10;1wOvtXVzeIJrjU52lu5dJCkyKATJHIf7wIHGfT3rxnWtSuNB1W11ixuIp7feN06Ou09+mf51Fd+P&#10;Zb2/t4bVTZ2zvtmkDfMqk8tnoP5VfLeOhwzlzSXKe132sw2aW2oIxkvUjIDoAx3ehA4/rVix26vp&#10;NxLqHlST/wDLRU5Kt6HHt2rldM10LaedpsltegMMyHBMuBjIHrjvR4P8Ted4h1KSSaWyaRt903BK&#10;NjAJHcAVCk0bQWpLcapNo/ihNNisVtWIWU/KVQqV7KDjNW7tNT8/SrzSpZNPuHkMckqn5lJzyQeM&#10;Hp+NWL/TtE1uBNX/ALdaYQuVW4twCpO3Cn6D9Kr63ZavLptj52La+tT5iXayBo5Mj5WOP1zV2TY4&#10;yskc1481K/tEEIsYp2lb5p44y0qE+4+63uK5TxPPplxZWl3JcR3l9ajcY87pFX0YdflPNel2McXi&#10;izjXxPdvHuif95alY2dgPlYj1JA/CvOdK+H9tD4na81HxBBYotwySxScTSRspIZSeCM4BFVGnGRc&#10;Vd2bseb+I/EF1pnjeXVLO4mR2AGFYgYIGePQ/rXq+njwzP4Ytr+8Nvb2cjq0lxZjzGO7+93VlP6V&#10;zHxK0PSo7IXE1ibWWKHyvPTLeYB0LL2OPTrWJ8GLPw7qNzc6T4m12506AwZs1K/uJ5Oyt/dPoTnr&#10;W1k43TIUNWos7+XRfDen36PDdRoL0+bHeuhZQw77hyDW1p0NnPrCx6rfIlgfkku0cYL44ww/Pmub&#10;tvhrqqX88N880NjJAzac5m+QyAj9OtQeFrZtHu59JvWhE55kjkciNwCcEZ5z1FYTi3rcLSW7ualj&#10;pWgJFcfZb4yX9vMzQsoO2Rc8EHufUUzRf7UjlazvreJbJAXjmMP71dxzgHuOehzVCw8K69eeI51s&#10;TAYoYzcJEW2rJGPvYPqM1bNrNpumTO1xcIh3bfNckLjnB/wrKalYSi4q8mVLyGa68WWkOn2Zilnk&#10;2q86lEVuxz712loW0m4EmrJLFYI6i4uIwH8uU/xcdgaoWcs19pmnajb2QJhi/d3EPIQkfeZTznnr&#10;TvAcV5bpdQapKtxG+JLuRjkKM9dv0qJx2BWNPTvG8Fvq2q6fcx2k9pOwTaJsLg/8tEA4J6EgcHmp&#10;tOt7ewuJ77TZo7l3AAjBx+IJ4/Cs6wvdEvr29nGm2sqRyNAWigKFv7nA4BI9Ktpod9pU0eo6TZRr&#10;aXWd0DybzGe+QelYVF0Rm2t4s3orq4t9ViGp2gaHYGXMg2NnqOPf+dW9durOXVY7pbCwwmAiLHx9&#10;MnrXLR31ter/AGfdwxpcIxaMRtwpPr6VHe6lqVpbNCtmqSFOclSGI6FSDjNKm5rYzblujpb22/tS&#10;zMM1vCkZkDxsGBKEdiP4a5fxl4dvIbi2k0nVZpo4IVMybtpz3+YYNN8KaxfadqqWt8WuJrg+bGzn&#10;7o7rW7qtzdXJl/0cxzly8ewckEfdIrrhUb0ZrzNJaGXL44GnafLD4u1bUrrSp1GyzW3SYjaP4nPz&#10;duCDVa41LwrrHhK7jsbrUNUsXRpGdoDHcJkcADuQe/tVzxPoFpqPw9jlvrEMHl3I0XG1gOUPpjrW&#10;Dot9aaN4SubeedoFhtXNoXtQPMbcGCnH481d1bzFOMWnd7HmlvPrmk+JLWO51Kaa2njURlW4T0Vh&#10;2YV6xrk+nz6/ZRT6mxv7RU8oeWGLBlyTXKW/i+TV/DkV1qXh8vO9z5hmihCblzj5vp61ryXHhXWd&#10;SSa1s7l/JIU3ttuRwcY+c+gpTd+hlporWOjvNLsbrXodWszaWl9DCY5XlUgOeoUkcAmqPgie0tbi&#10;Z/EWmJMLy7ljiEc582MdlyDjp0zVq01CFIZdI1m3FsJh+6kAys2OjnHXjvSQi4t9KvbOOxtYlRgV&#10;kI2eaOMtt/w61i5NjU+V3K02hweF9fgEDTX2j3z791x9+Ik9MjA61t6n4juftEsN3oElzpwT95NE&#10;ceXg4DYPT3qpqlprJ8MD+ytWtW067YA2twm9RjnCnqje5ptjarHGrtqBunPy3NszDJQ8YAHWp57r&#10;UKnqa8eq6bNFCzXSxxGNoyAyqykjgnPUGsbWms7qXztNvQiiMLKYVU8j1yK5PVtH+3eIbuO3mEMt&#10;sDthIOyb1ZSe/tW/aafpFtMoMV3FJLFmVYnUrnHBOelaPTqTT2vcwLO9mur/AMiVpWktyR5iR8Kv&#10;QHcOK1Tc3YnFr5c7zhCQQTtZfUjuDRbpZaZqCSWsNx5UxLZYnnAIK+hwfWr1jf3M93BfRTEeX/ow&#10;BHy/T603Zm6tZFS2nuLvy7bSbg2se7FyBx05r0KaYTW6aRZra3UcsGzc+QEf+8fWvOmnm0bUf7UF&#10;iLm1mfc8UUTBY3PBHXoa6G5u2iht1U29v9qOY4yxDr3Oce1O7iPSxBPolvZWy6ebBX1SG4Ui5gZW&#10;85CecnPT2rD8ReG7XRbw3dn4h/sKyecloPL84hj2wfu81oeKNPtri5t7m4Yz2cCHckchhB93brmu&#10;YXQNN8dW15aRavM86OqGVZRJ5eDwGHce9WuZu9zrU5TjZblTxTrVtocFxpvieN9Stb2LfbNbFA5P&#10;Y5B4q7aG11/4bz6r4fuFNxZ7fNt7hCzRlehOO3vXJaj8KNba6mW6nSFbaLbHIIzh8dMZ6g1e+Hlv&#10;qXg+4lvLe/sbi6kjMdxpTztBcSp/eTcNrY9M10+zSWjCmmk3NnV6etj4q0i0t7NptJu2QecbOUJH&#10;KehyOh+lbHhTTIdKnnbQdRiW6t123FtIMSEZ5IU8Mp9ulco2pa5MkdhF4gtNLkuA8sDXFvs2t2U4&#10;HX3qhoHiG7tTC/iLStO1i7S44vo5iJYm6E8dj6ZrGSlY1jUVzrbyz0/X9ZS4gh0u4dW+e0mtXVj6&#10;gORtbvxW3oyeHNX0m/0ANHd2lj/qopMmS0buv97Z7flWk/iiSAWhs44o7OUr9oMv+qjJ6E45GT3r&#10;auNF02fVTq80MKXbRhTLbnbuA7k/xfjWbqNxNkko26HmttoeoWutGzms4jaXqbLG60ycuqN6SKec&#10;V0WjaHeaBpklhrMces6TnhSjLPbSHup5GKr6zqmoafqUseizR+bGwaCSRcITjlDj9PeuF1jxNrV9&#10;ealKk9ydRtoxM7wOVYgfwkdCOuKI1ZtWOStUkrKmj0nXtI0vVha31xfLDPbjZE5T5ig9e5xXmvjr&#10;wHY6lqtvfW66ci5/esIjG0wHt6modF8X2d1ewXDX0iSNhpDcoX+oYZ4z6iu6j8Q6dkTIUaJ8LJCQ&#10;GV1PcA//AK6pTqU37xzRqT0kyhY6XoN7bWmnrYyXAgGVjvpGcREDtn6VBpfia/WeXTbrwXbiJX/d&#10;GCRZBIoP3lA7itzTorZVm8jWJI442LSQXQEm0HkFSeQKsaRbSY8y3ubS7iU5TAwzH044NDkmjpVe&#10;LldnDW8NvaqsxiO/Pybo8gn2B4FYurv5sn2ey0vz72VixJfGB3OB/jXS2+uRS3jfaUExgTILyAYH&#10;4/0rn/EM1xcXEd3ahkYvyqfLuX8KiFXoZRd7lbQtOvI9fh+12rkBTtG0kZPevRH8C6Te6jb3upO7&#10;+WvmbC2CWHr2P0rnNH8QGzuIrXyVZ+SckcDHHNdlFrkf2RJLgKXUZMRGVYeh9aVSrJPYw9o4y0RT&#10;vPCOhX5eaS3VZJFIM0rcfUCofCvgOw0eQ3NvM4mlYOWJKn8uwroLjXp7+0iubeDTreLG0qkRBSqd&#10;hrkNrG25TczMSwkeQYHPTA5x9abrStymspuUddUad1YxfJHLcsjMuNyuSxPpWXf3v9lTNbLvZJcK&#10;7uwI+nt9az/EXiRLjUUeFmt+hZoxlF4rm9Y1NJJHSOSSYP0kdcbjTSVjOTvodRdQTapZ/PcCO2WQ&#10;ZRRlf94mtXTLKPzYUtYBdx8KTnapHeud0OxvGsYocmRpTnZG27dnpwK131aLQbhbGO2+8AGYvkKf&#10;r2rFx1Kje3c171bmNvL8uCOHOQsHT/69cfr0sY1IDzseX8zlmxx6AdzWnNrm6dRDukDfNkLkCqmr&#10;La3H7uS3wSQXBOS/vnt9KUampV7qzM+yurXUr8D7QYTGCF4yufStbWNS0jT7OJVY3M643pz8zelY&#10;t5Jpi30dvaWN5GgB3GNCWY+gA6CnaVozX9wLiQvFt5VGHIx6+pq/Z31uKFJ9WWNR+1TYvrhIrVdo&#10;8uBF5b/AVBLJcDThLGjtMWOQDgAduabqV1Z2DNbTvG0pYFpNhZ9v90DoKs210t3ai3ijkwoPCnBP&#10;vSlHRXM+XllaRT07Vrq4u0NwDHFjbypAAHpWtG2n37spjLhMBmBwPp71U0ezjRTLfMkuwELDuOc9&#10;smljZ4YGhihiO35tyrwKzcUtUEopP3S7efbJLOe4hi+z28KbfMBxvbPb2rCubOSXSobi+s5BcKxa&#10;JZB8r+jkdce1blnqF0sMbtMoI+RQerH2FaUNzLcXMfmAxwbT5j4DMB3PPU1dOrYuM7dDkNAjmt79&#10;5rpnnUIGkll+UL6Kq9q7lmW6gW4jaFY5QCgQ8qPp2/GuUk0eO91aSW3J+wwMFELv8zk9CfrW9prL&#10;Z2rXMMLSrH/rCIz5SHsN1TVjzO8QdnLQ2ryfTY7GC0khLOoyF6b2/wBo1a0yG3uYmNzcy72GUWL5&#10;VHuT6e1c3caxa3HlIqB5mPLjknPtUtzeOYUEkwSFeSFA7dhUxk4syqJnWabo8cc7OsxmbIAOcZ7j&#10;jvS6pp16rrtl34bc6F8444yR/KstdSRI7VoWEULDLZYkr/8AXqxaa/GsTSXFykUaErHCPvOfU/41&#10;0xqIz13sQavBcx2q3X2qZ+wB4VT3AFcZrGuTR4s7hPLjGd8jHoPQV21pfNrdx5UrQxKp+UE9vXAq&#10;zq2gaBJBEzG3STdhMtnJ/vGt4tTCChLRnH+D/EP2exkt7C1lYEbQXUgkf3iO9aVxqWorCJUkjtU2&#10;/vpnI3qPRQeBWjJoUv2x5LFkUBAOwMoHJx6Csm5tmuZ0muYk+zxSc9cKc9yeCaap2JVJK9tjXtPE&#10;VvNALWzEjyMRvJ/ix0G49a3xq0d5bCyVV+UDfIBkBv7ue9cBqN1HDcmGG3J5OAg/X6VtadqAtNNh&#10;SRjENpypG0Rr/eqdU7GVnBqxr6xavFcQ3MMiS5UgIvbjFT6Eqw2h3AxO33lbrz2rlrLxPbLctHax&#10;SyREbYsndk5+8T6V1+jstzpz3V7JFFIDhAWyz/Qe1clWgpHbTxevLIZe7mVghKcZBFZ2k3ckNoIj&#10;t3K7Mx7tz1NXby48mRmQZ+TBAqgI7b74DbsHoexrzatNxPQTUjRS832vkmLcsjEncuU/+tVUaZHF&#10;tEeFZm3F1HQA5/Ksm01JxJIrLtQHGM9SK2oryGezMUqsqlchTxmsac2tzRNp2KrWRS4eSFUKyk/O&#10;vG3PpTrW3aGVbiHfNKgO7nlge1a1tbyNpTxxlWKjcDjnHeqMMRtY3lEhyB/B1xWl3uX8SJLpS4SY&#10;Jl4xncxyAB/OuY8U6tMzmC6mJUHzIo4gdrH6V1sSSNbKNm8qnG4Y/OuS1mxa61e1YwBsnYAOSqmn&#10;CbTJcE9zmp9XjtYlt/sduu8swcR/O+Rzu9auaalppOmvJaxxEXJEhYt8649q3ofCVzNrMEUljLHA&#10;hO/YuSo7Ek96w7jSbqTWp1WGR7ZGJ8wdNv16V1pNw3OeUbPcvwOzac3mKhLpkFj059O5rhtfvdQV&#10;7iwLN9nyrAgDcx9q77TbGKaNZPtUIRCQqueR9RWR4u09Fu4biFTvKnHHAwOfxrnpWUtS4xT90o2N&#10;5cQ2ELbBG2FTEfTbmt7Tfs94rSRBRMsuxwOq8fyrkLN5prDzF+YoSow33sda6bSo5GaCGNVSNxuY&#10;ngFvTNRJNNgk0x+oWEcOovKuP3p2kevH61neKr77LpqW8a5kwV3Y5Cniuga38+AyPnMT4PoD2ArO&#10;8WaXbk28k6/L8rMMYyPSog31NZe8jiY7rVrm/ddItZZ2gZAVI+8AvzfQZq9p1lr2paa0txd2cVxl&#10;4oo1bBtwe+B0wPWiw1y30t/KktyzXtzhWTqAD6/T+VSWWpXUF1ItnHLBIbmQRSyxfuyvcgdCa7qS&#10;02PMk/e91amNqui3V74ws7O9uzbQKgMl465MjKOEB7Z9a6nSNNvF1eWRjOgGQs6LwyAcqfX612lt&#10;/Z8mkxrq0yWurrAN8hjDNKT1UDkfjxWNqd7/AGXLZx29hKUd9jszE+cpH3sdgOK2dZSVjVwUo3se&#10;c39hHHeebHd3M0lwxkd06oemxfbHevPfGn9o6fcT2UdlMLppcu8sxlc9xj6V9Faz4fZJJdRuo4IL&#10;U26xw7SEYOwyPlHvXnWi2a6n4jgvrm2UXd1DNaxWjgjhV+/k1tSqR6idGLjc5O38ZLcXOg6QIIoT&#10;ENs91ICZCSMYA7c12FzcCV7aS3YSXG5lSNvm3FRxt/CvPtc8MznxlbaPDmOeJjPK7Jyqp8zE/hnF&#10;b/hOa5n+KtjHHAX03T1kfYegVz98+/NOrCN7xM3hfZ6rY9P8O6Veaw9pqVujw3JjUKR1j7kE9Kb4&#10;s8O6pdWEtvNeJBpcl0xeWJwX2sAD+Ge9aWoQqkd/Z2MDwrEodtrkZ5/qKTwhrkeuWF9FdQrD9lVU&#10;2NyGXPBrijKzujpg3TSdhnhPwJp/hm4+2W9w88U9qwIjjMixEfws3c49KztQnttRmh0zR7C4WKTe&#10;V3rufpy7ei5roNM1OaDWRp99fLF5J/0aLqsgJ6DH581e1BreLW7fUVtQsf2VyBEwDS7ThsKOfwrR&#10;yvqyJSUpaoj0C5M3ws+xqvlssgQSfdCsG27h6CuU8MeH30rxBK+qaj9rZsiJg+VU+p969I0/TLK9&#10;sp1j1QG1fa6xImPLHfn+tVT4JtZ7FtShmtzNCXKKjZDqT/Ec9fSpS0aNIwUlZM5DxfD5cEGxIkgl&#10;k2vlMBs9ScdaqLDNo9rETHDFOitCCEIXYx4UfnWT8UNQvNJ1i1mjmvUgwylYCvLjjkMCMVpaLNJq&#10;egTQG7Z711G6N2EjID3bHSmoNRVzlr0p05pdx9g7/wBpQXC6fp7yJ80k1uoOAvGxc/xdaqeOPElj&#10;omn28dtJeNPI22CPygu0E8hufmA7VBplrdWtkLeaZWjN1tEnQ7c8k+9ReN9MvFupNSsrW4mSOTcJ&#10;/LzEgHYZ/Cnyrm1IVKc9OpqaReapqM1tc6g8qWayCSeGFPL4x94gdfpW5ZavDLqT2RheS3nZo1ki&#10;lEaonYH3rB8LXCyQibU9S2yXSlVUHj3PsK0Lfw+iO8trcSytC/mtFGQVde2BSlTszKMJW7M6OdpV&#10;0BTa6RcRxlisyRvuIQf8tOetctr3hLzNIvbfQ/t4vXZZplbMkkqscgZHHPeuu05ZphHp9xJ5czIT&#10;l8oYyeVGO4Bx1pttaa81la2eoTSErc/vWSTYJAe5x29qI1ZQdjspXt5nK+Er6x02Bre6nvDq2fLF&#10;uqkxqBxlvQDpiuoW123FvdW0IeXyzhWXlAT1GOozVU6bDLLrXiFoX+2eb9nhgC7TtxjK+vvVNLtl&#10;soLKS4NjIWHUkEt1wp9f0qq3vWaLs+hvWOpa3b3U0TTRG3XDRIsmGcZzlm+oPHSrt7azaldWuqae&#10;zxwyNvnhkcAMe4/PtVLR7a4iivvtP2S5nMe6FjyR6DPrUstvNIkltcMyMrq3zNgZ6nkcVxqL5tTd&#10;JJaG+08I8t1kVBgpKka459T61n6k8D2+A8rKRtBAwaz4riOOJwzxm4R/7xxt9D2/Gqb6g6qAjZSR&#10;lyMZIAPb0pV/dSKiajOBZwhsLvIX8OhpZL18x2uEbaoVN2SCo7EVnXc6SJGpZvvb1B46UlvfQ2d4&#10;kvyySMmduRke/PWsVfcbaRu+Tc6hboYGUGyj2ysi/Moc/KpHtg1naLeLpt5PbXBKwqTgA9BnOcn+&#10;tXvDGoNa31zJ5ebeVkSYBvvd85NL4hs7VjLdW7DdckMozyR04rq0asTddTAlQwTy/Zwqwlt67Tke&#10;340+R/tgtbALsZ2JkbB5PvWfp97ZLfyot8huLZjuRwdpUdF/Gr2oPLa/adUGyFYELojMMEN2HrWb&#10;pjciaeAG1uI2QtC0h5PGSBiqtte3enxq+2SWOPMiwfeRiBwSvfFLaa7KHWTUdNFzbQWxZkDkfMfu&#10;nPX1q1o08Gr6DeyWkiQsseViA+aSVuxPYAcnFXRpy5kxtpr3jj5tQTVYFuI5IoZQr+ZCqkn04Xvi&#10;q32qO18Oy6avmLbuyut1NwdwHKcdCa62y0vw7pWnf6ddyjUJQWEqn92hB9O+KmnvNDvZxHcLb27W&#10;0AkjmCd+m7YOCTXtQgktTzqlWnflPOzrwt7QTLcqfJHyBeWc/XtWJqd1e6gn2yaFmSbBSSN+VYd8&#10;dq9Wv/h/oWt2tzc28iWstvB5vzpnzTjOBg8HvXHfCvR1XXrv7cxlhsphmzkwEuI/oev0rRUYvUfs&#10;4qPNe6NaxutY8UaXaxrbjT4reMpJcJEF+0KR97cep7Gs2XRxFrCazZahbQ3umyJl1cqhGOQvY5HX&#10;0ran1zR7nxOdKa6XT9LkkLsg+VAB1VR0FZmv3+l6LeTWtmkVxbTDagTldp6N9frV8jRyc3K2om5q&#10;Goa9DbR6pqWoQLBJEzReW+5HHUbcV5x4k8aNqscdn9hZW3nzXSfDOvAJ6cCl1DxdLpLGyWON7aFC&#10;EikyflPYegFcnY+LLGayntLzw+ZJpc+XNGQCDnv/ALNNU3bYmMbu/KegWelodMnvv7E+RYPLTPzD&#10;bnk57+5q34YubVbnzIdPt7SyithEjKhVnlJ6uO5xWdp19rENpDBp91dW900I3x24LLHnoOQRjOOt&#10;XfBtlrGs6bLY3l8qapLcNHN5xBlYno2Ogx0zS5JWOm05Q2Ny6aO60SWK3WAz2vyugTG5iev4VwFh&#10;E+la9HYw3CG7c5QSg4GDyT+tepeCvDeo6drBuLmNpQrBV8w4GV7nueahvvh7dT682uzXds0jSOY0&#10;AK9TjBz1H0qPZ3Vma0vdvGTOi8JavHDYCS1maI/dm/h3N6n2rI8R3sum3st+9/JdCF2km3SEoSR1&#10;IqtfaJc6fY6hYyXn2e5MoIfHyFcjOP6VoXukWuoeH5bU+dm4BQfLyR1yT6k1EabSsYtScjLuPHGl&#10;3MsF1JeTvLNgGCK22RRHpliTz/WtfSbeG5vXvJNeljUZwifNuz/CFrz7/hC9Xh1iCaR5404aKNYw&#10;c46k1q6ZDfS+JIZY3mgsA5ad1HLkdRilKDRrLDSjax3Wqy6ZHDC2pWT3kY/1aTxgkk9MKOntUuma&#10;zpXiDU0uDp9uVtY1hkEkW0kj7qjjr9K8y+KnjptIvEFvDKhVjJGZOqsRgAn9RXmkHxA1a6lTTre6&#10;eFrhlUPu/e9e7dgPX0qVSqNXJbqLY+r1uNPtZZ2QQwOxD3H2ZQCFHUDHTtk1xeqaw0OqQ6u0wt7C&#10;9ZoY5m+ZhjkY9zXAalql1oPhorDdTzzXaNFeXEk24bepwfSvOrzxfqEmiW+n3Nw93a20paFw5/df&#10;3dtbRTZEpTe7ueheNfE15c6d9kuNBsoBJdOy30o+857PnnpXininWbnU3hhupEdbcNErJwCo7cdq&#10;7OPXtQ1Wy1DULmaO6sdgaWJYuQ+3aOOwFee60sW9ZYVITA7d+9ax7FKLsjIkmljm5kbYDwD6VsaZ&#10;MsNt9qljLtnqpxtPbNZlxCsyh9xCgd/Wq63MzWvkhh5OdxXHU9jV8orHv+iSw6b8LNP1rXtQtpI9&#10;Vu3Gn2cq/Myxj53PfGcgVzb+OoY7rzdMt4bEAk4U7mPoWxXmPmzXMUD3U0kpQeXEjHIjT0HoCa7b&#10;wTZ2az21/rFj9qsfNCC3jb55m9OOlZShbcaa+0z2LRvGK+IjFZXlw8zyWm64mIIYhV+6F+uBn3ru&#10;vC+oWOmaYk19ZeTbpGDkjDMcZ4x37e1eKDWtKi195/D6tbSQ/I0GAx291J9BXb+HfF01xef2b5ax&#10;KwxGxcO5YdTt7Ae9ct9bmfNFK0dj1OxuLfWNIgnD+VASWmDPhgD0AH+Nc/r+g31vq5NrqTS2UyoQ&#10;ZlJRCfpzWdomuWtlcXOm3TFm2sv2mQfLn19zUY8bk3sNpc3n7qNW3mZAgAH3QMdSa05mNTt5mr4p&#10;sbC1srfTpybWNkUtIuGeQeisfugmtGLwlbQ6WYNKWTT5WYKJjLuZVI6D0+teOfETxMreKIGZpB5K&#10;FRAXOHYjIJ9B/wDWrc8A/EB9QivtPvbvyoUiOxoomkdXxyOP5mtFqUpytodXJb6s00lpFeTt9lIj&#10;t0Zt4IHVmPbccnNbunzX8FrPZzW/lF9u9E+beR79/pTPD/iu7XRFtn0pkFyiqZBFklR1J7mt/UNQ&#10;4tv3iFlG5GRT8wHRQO1U4J7F8sWtiCOc6em+4HkkJhWC8bTxk+9U7zwnZatKl1GI7e7MQCt5efkH&#10;JB9S3Srd1LDqEFvBrEKokznEe7O0D+JiOnFMi8QaS0ky6XI0qo/lM4yAFAwDz61hrFjfuaoxZ/C7&#10;WbNqN8nls6eWqxnEa7ezDv161x0fiKy0W3XQb5ljtYkYm7QgxKSxIX5f4RnpXqmq6w8MEiXVqmoL&#10;FGojTPCr+HVjmvOLm6j1WCPT7fTkuRbyiVIIovmCg5IY45PtSlJDi3UPPNW0DxRLol5rugXlvLY/&#10;ayXu47gfveP4UH8I9fwrQ+EHma8l9PrGr6bp8sFwUla4kxJMCvYHrina1p9lda5ql3ptvJptt/rJ&#10;bfzdi+cRzEiZwB6kdM1T0Xxho2i6zJb3+g6N5TsrcRnzIQOiBsnP403LnWiJqVIw6al3xBr9j4W1&#10;GGw8PRXt5cSAq80sO195PVSv3uOlei6fqdlqfgxbjUftlvc2DfP5akGdT1Vl7Y5rhNU8d6DqEg1C&#10;00maymil3b1X5EcdGA6/j0rVbxlp/wDZMZ1rTpLfVLpw0dyjmIGMjguh+9uz2rCpBJ7HO5aXadzr&#10;NJ1SybXPsOk3ERTZvZWPBY/dIB71p6TNJbx6hp+qG3iMr+ZbPuwsuD938z+leV3r7Phze6laMV1A&#10;pifyVwVGfkCnux74rY0PWNN16PSLUzTLfpGhEX3Q745Vyfut/OoppJ6i5pLqdnqOjWuoxp5dpaTX&#10;UQKmRQAC/bGfT865DS7/AMR6T4ln0u4ilvIo/kl8mMyeUOxJFd/4q1C3vNES2s9Ph8uKPfP5x+/K&#10;v8PHXHTNc/4bOlX8csk2j6hpN6mH2NdcSBug29SufxpTsbRqxkveNPXJJoQl7Y2i3E8i7P3jqCqE&#10;fez/AAEH0qrqmsXtt9la/jKtE8cbtb4O4H7o3e9Qap4vsYNTg8Pm3u0vRKFlaSEeSEx94H0/WuH8&#10;W+LLPSpLuNb2KQwXCAxqp2XsQ5YjPQj296hRbZjKR6qNXsZrWW6kAtmtpFDrJ1jYHjb65pl1c2Es&#10;6zXc5M8pGSifIM/xN7+9eUf8LU0HUI5re3Um7ubhAkQlAi2EYO7dzu/HtW9a6rDFvluEAspYfJco&#10;vK45Un19eKJXViVVcXozuJbWzgbTUhsba7htrhiqE5wrNwwPXPUVz+r+G7TT9QvLy0sJgI3aRw5Y&#10;SJk8/wC8Kpx6rZ30E9vH4ktUdwnkpDnKDu249OfyrRsfFz/aX0LW7mJY7iNWWYBpXkBO3IbocdxT&#10;c2jenWlpdnDfFaxNxoV5b2MYksrmNRCZYQxQDB+Ujoc1yPw403xBa4k1LTUl022hzHDt8vzsn7yn&#10;+I98n0r6E8XTW+l6nDFqHh9Tp0CxiR41LJKP73H3SVrEZ5Lx1t7SOSWx3ttO5Q8Sk5QY+lXGtZct&#10;jo9pTS21OLtNZitfFFnEdMmtrdpE824Mu1PLHYe+a09c8Tw6RrbjRprW/tw+2ZmG5/m6tz29/asb&#10;4k27aBYCS4055PtNwPLYSgvu6Y2+wpLnT/s2jJNZWNtqDouJv3Db33DjzOcYX29KqKui0uZXM7x9&#10;dX10lnPaRyTxsQGaNuDGe5I61e8KeLpW1Kx01NGsJBawODMJDlVDcM47HB61R8KalfT2Mum3M0en&#10;LJAYyS/7plBwuF6qRTY9HbRYpbyN5bq6mb7NcuV2wE+iP3GOvpW3KuUmMEaXxL8S2On3Vzpn2Eww&#10;3Mazpc+UJC2T82D2z61D4c1jUpW02HT4Lx7KRXG4qAzSYypI65x6da1PDvhfT7mwnGpwxT+bbkT+&#10;ZJvEJyVAXB9MGqOlR3XhIWGnzXcVxO7742bPmhR90hhxj261KstioRilq7s0LrXG07X0lv7eG0LW&#10;QSSKX5QXOfmB9RxxWR4q8Thrmygtr7UPOkB3LG37uRMfeB7nI6V1njODS/GS6da3Nq7TwzpjZHtR&#10;lA5U+p75qPxZ4G0u/lfSdNlWG4tmjS3mRRgjGWyD0OPzIq1TpvUagpdbHAjxldPBdWdnqb2McaG4&#10;a6kYB3boY1+o7VnXniix1nTY9P1iIvfqpiW5kbJwemfwrpvEfwx0W50YT6RO/nWweK8trlQuZP70&#10;ffnrXmtx4T1m2uXs7xTHIsIeOR2ADAj5SfT603TgloxTo3d4s5S+srp2ltYywjgc/KeDx3P4Vs+F&#10;7vTLHTpFvrSW4nkUxoFk24B6MMfyqPUb+7tZ1N9MI5fLVJfIZR5jAYOevtz3rHub+OKzmEinzJyB&#10;Gw7eprVapHNK0W7Hp/w31KC61e4sfJNpDHEZI5N/Rh2J9x2roNPVrrXTaae8Qvd/mCOJtzSHHPHc&#10;Y/KvI/BmoW8et2LvJMrGQLKFc4cd+lWodW8Sy+M1vvDTXEM6ylwYFJIA+XJ/Csp0W5aGkZPSyPff&#10;CsixWt3psaw2t3bss8UTINs4J+dW/DkVcstQ+z6lPp6SSMbeFpjC4B81X6cHoRXkmmeJtS0+/ls9&#10;bsIL6S4lB+1Fv3gI/uMDx9DXoEkr6hLomoacJLeaWYJNcSoGKjsHHcdvaseR81mVZy6HWQXVnd2F&#10;yksZjlkKtEIYvMJcfw57YHJqxFHprSW8a6XZ3ssw24nXLIf73saymuNQ+3xSXuF8mdgZI8L5Sgfw&#10;49ffNJeTx2StfaYyiRGJdzOrCTPcKOQf0pSMpNozddsbzW9O1XQr3T7i6uIUaGxfcF5A+UE9OK8d&#10;s/DuradqGnrqNhcwQAmJpMYWSQfeAbp+Ne2aBq2o6vqG2G4t5BuCzJ/AX67c+tQ232fV9BlgYCG2&#10;+3vIsk7cxSFsNtH4YrWNXlVmh06ihuJElrNLHJHrN0LCz2EadJcbkHGf3Z7nNc94l1nTJ/EMF4iX&#10;XmSzKUnIVmQgYwy45Bq40Vjot/8AZ5Y7iW1maV4JkAGHAOM/QVz4vbO30y4vryFE34RMsM9fvqf6&#10;is7ak1Je8nfQ7PU7eW8utGv0ujp8cL7blyhVpA3HGaz/AB5oJsdPe9j1QXtrdZwiqS0RH9/3xS+E&#10;/EVv4j3WuqapssYVH2cT480EfzrpY4NPudOvP7Gc3P2dW8xJX2p054PP4VN2nYqUk0cXol5rken2&#10;psLi0jgS34URAyMvuT0+laum+ImmWzufscKXn+q818CGZSe49fY153ZHXrR30+eR4Jp5P9GjK4DK&#10;ew9Kj16PVLWRNQhkInVi/wBgRCyEjrtPTiidNthyt62Oy8ZXWo6fFfzabarFKbgeakarwrDhsjqK&#10;2NL1jT4fC8V091fXk86qzsOiDHIz2Nct4eRvF/hZ5rfU4be9LFbu3HSQAcMM+ntWT4YhuYTcK91G&#10;ba1bGwAkSnuG9DSdH3fMlU2rpnrulXVlC9vfzrbSQ2pDJuIDDPVWHVqnm1Pw3Pc3cH2WOe4ulBtm&#10;8gqqDuv+FeaJrdm2tLb3V18u1H8pWBVgDzg+1bc3iXTW8RRadp1rFJcbwI7rafu9TWMOaOjBXdkm&#10;XvEMJlu829+pVEVgjKCyEcEA9a2NCMjSh1vQ6xRgpIR1HocVn+OYbSysvs1jI6zSR73dos5Ht+PF&#10;NsNauNM0PyLe2SKC8jxNLgExYH8J6g1omVGOjF8R6xpmhaWupNcCBpZvLeGQl0cdiP6n0rE8TeHN&#10;e12zjPh4288FxE0620ZDqR/dUnBGPSukk0e31jRL6wmtZJE8km1KsDIxK8H0614XoHjLVvDPiVbT&#10;VTcrFbSGNoxjdH22kDtVU/eehirqR6lplpfal4Pih1SMWt9Aos5YJf3YTH8fvn9cVX8D+HvEHhnT&#10;7iSCdilzO7MkJDEpjG/HcV0Oi+LNFvoQ1xqw+zThmtbiWHeismD5bnqD6E8VBonijSY5dRnjiGPO&#10;UBZThY1PVowegJ4/GtFdplt6t23J4NUkTS1srq1847WWRpE+dVzwwHasO4is3kuootQcXSxghzkj&#10;YfQ5/St7w7c3mo67fJtG2FvMgBX5dpHTnnFalroGhRzajN5bC5uY/mCnEa5Hoe30rKXLFXZSppq5&#10;wd9MdO05Db38cixgA4B8yTnuncj1rUtvEWkBLORrEqrRZ8yUESM27HGPeqniawFl4/gCQxRWv2dG&#10;tnAyGZR8wOOnXv2ravdDv7zQrO70eSCSNpyXhdgoz1OGPQ1xVK0ItISotx5jjviXrE0k7afo87me&#10;Mm7uxhSYou7qe/8AOqHgq4uYtbaKbznhuFJ3vliMD5SPTJqXxLcWN9rZtfsb2+oCMwyC9VQAo6BW&#10;ByT+lW/DVnJNbwyyXH2cIf3MrNjzAP4fdT2PrmuyMk4EUKSSbaOi8+eztori+t5HhWQ/KMlBn+8K&#10;amuXEV3arDHOzSS/Ku3KsB0574/Oo1NrHMzzP5Vu77S5bcFc9On6V2a3NncaZDGUYNDIoDEkDOOc&#10;ehpJrqaWi9zntSuri3laaLfOkvzOkyGNN/oQeMe4qpYY1GZ7u5aG2jPMMpbMcZ7gntWxff2tYX1t&#10;bPslLliDtG9kI46/zpt1ZrJbzQKEt0bl1z2/vY9aHuJNJGn4Ukk0iJ7mKOzu5JflZZP3sUqn6/zr&#10;Li0Kw0nV7xZNL+wXWoqbhzEu1ARzlcVZ8HNZ6c/2We6D71KhmyVz2461Nq8FnNqcD6ffDdbxyeYe&#10;m4kdvqatTsjelUSl6lTU28TeHRHqCCSexkG0TfaAUjfsHU8kH1rkfiRNbT+HYtWutDkg1m2YPE8U&#10;qtFknqc8lT6jpWl4t8Sw3muWmiSX0kMjxZktzbEhuMcnOKzLywu7DWbeLXBpvijw7crsFo+UntfX&#10;y+5+ma1g+pai53tsVdbt/FOoeBLbUL+xLwBRIsyKJIz6Z28isLTtHnllNnpl3pkbyKHmCylIgD/e&#10;JHY1a1fS/E3gy/uJtBn1Kz8OTjfGguPNQJ9Mnp7gGnRw+Jr5k/sqWa4a7AU3HlphSfcHcTXXGLa0&#10;Gk+e9joNasNa0+20fU7Ufbbm2DJN9jmEiMg5xjofxFdF4Z1+68U6cb7Sdbt7e3iby7uyuEPm27du&#10;R/CTxWboWg64/hu4s/E08cjWLrJBdQo0Mox1z6kVp2SldQ+1aXp9ra6tFGTcvFgJqUHfCjjeB2ri&#10;kkrm6k03FmjcR3NjPHBeQWkmn3DAzBEw8b/30Pp7VS8S+DpLDxB/wkWltFPBd2/ltwQNw9a6DUo7&#10;DWtAWKK0mTf1dlYFSex/usD+dR+BTqem6fN4d17M4M+IbpX3DBB27q5pya95Che7TPE9U8Cx23jC&#10;x1S3inj0e/JMscI3+TMv3l9h3Fd7DoltCluosmvodwMUi5QnnuOxHpXZXli0VqbeRWZJXDAx8eSw&#10;7+4qidFnWK1Rtd35f964HO36cZxWzquokjK8YxscR4s0O3uvEMluks0MzKsixwpuZiBggj1q0k2o&#10;aPJZj7TcMG25j2bQR6H3p3xL0vXbOVNU0/UIHggUiSTzAhI+p6UtlY+KNQ0vRtV0fywkgPmlplYs&#10;voAf5im4S5NTGmnJ6dznHhEkjXy2WQvCb16/hXOa9r89urxx2sCSdp5ScqP9gCvQPGmv2MIEMAik&#10;LpgsP5n0rxbxFPdT6vGYzkbgNx9M1dKnFu47pq7Ol8OR3t9L50flhm+dvPU7sjuQOa2pLjV3tnVv&#10;nQkqrcDJ74rMsLqO1spZYLpRMwyzq2T06VTtry6kG6Ngx6Es3SlUl5GEe7NfTNffS4njvNQkiTbn&#10;auME+564xVez8VW8lxzcIIGbC7/lTnv7n0rgPFN1tnKSDc+TvAPFc+NZvLeUOsgJVSqhhuAH0NdE&#10;KCnEicZR2PYtT8QwtBLZ6fDK2T95chSfU1FaalqMVi9zcqFYgRwhG4Az1I61yeneLvL0BSHjFyV2&#10;vGI9q49Se9a+h+ImuraOQ7vtIPyhFH4fWsnCUFsTGWi5kdJoN/qVhPHem581QrBotxUc9+Ktf279&#10;uufsZshJezncBnJVB7Z4rlPtOs3F1cyXEfAIOQuN3+FT6Fex2uqNBaXH2Sa4XZLO6jIHcKan2fVm&#10;1uX3jtYtVkt821tLmUL8ylRxVmDVpXnRlUM6kfRTVK002xRFmjuVkkYAhR/rGx3I/wAanu51iEXl&#10;Wq2rq3Lhtxb6joP1rkcE3dG/JdXNW1vrGz1JnmaeaebCZicqOevzfT0rr7e904aVONPjt5Gz88ik&#10;v5KDrlu1ecp9t1a93MsszIpO8qXI9+OgrT8O3Qa3OneZAI97MQzbVPuxHp2FXdmM24+9cNZjudQk&#10;/wBBht7e3jbPmqo3uex55NV476WzQW8KoCTlyV5J9z3+ldfo+j6feDK6j5k2DgAjYPc+lZ3ijQ9O&#10;0y1e5l1A3EmcCONdzN9O34mt4+8rMqE41epQGqD+zCohinc/6yQjAB9KzIG1B7UbYpXSWTgjj/8A&#10;UKqaTaarqDsqaddQab5mS0py5HpnoM12utQSW9gj+TFE4j+S3ibcQpHT6471Do2diOVRkoso6Clr&#10;BKsPlme8X+JuFPHQZ6U/WtVMzG2tYo/MA+eReUX+nFcsGuHhme5tbto3z5ZSIlMjtWf/AG1ObWPT&#10;2mkFskgaSBfly+OM+v0qPYS5tEbSVlc6w2oSSKWLNwCnBPQMev1pmoxa7GY2mQJYkZETscN9FHH4&#10;1m6L4ke3Ceb9nDAYiiU7mA9PY1t6Y1zdXXn3UrXVy+GI52RjsPTOKOVxepg5W1sWdEvLVrJbV4ki&#10;Zm5lCDcB6etRa9pl40cSwLLNIz71RMcKKmudPtx51yLxXkHzMidF+tJp90ziRmuPKUDbvPrjoKmV&#10;07jjPr0L1izWtsFuo08x1wzNn5RWrFos+oWIMHkLHH8rSFvmx+NY8c0ElpHIZe3LDn9asyXW6KK1&#10;t2Lh8sFzlmOe9EZamS5k9Da8P+HbOxJY3O6QsC/lngj3br+FdNdjQ7iD9zGm1T8rsuAWx1x1OK41&#10;dL1FUa6SaV3VQWRG+Rfr61ahjuJIhLcWKs/dxJkj6LXTGVlczfNe50SWcUVrMtpcwYwN0zLuO4jt&#10;71Xh03UJFkuLgwLaW4+RMfM5I7j9azdPs7opcXt9K0cf/LKA5IGBwT61z9/ea3EIma5DRZJcIeF+&#10;p9cVrzsaU+iNaSzjuZg0kccTj7qonDemar6zDGtn51+QIXcAg9ZD/dA9K0NOvmeyFxIDcStkjI2r&#10;7Z9BV2fThcaRLeSyQiWQFWiByEXv83v6CiLvuEXeWuh5d9vN1rCw6GisASZpuiIv91a7XQZLq6ZY&#10;bSJdyttM0xxvx149KzLSxstF0W5u1tSplfKSNwMetXoNRtE0+1j0w+RdyDdNK3HX0rOcdbkziuY3&#10;vIjkujbmdpJOsjMNqD6VZnsoHcQ28glKLhmHArhJ9Q1KKfa2Zcvgup6n1zXYaLqNu1gqyzKsg+Uo&#10;ozuPvWVSKlozWFadKSvsY11btDc7mi2JHyWPXNadv81vG6KomB4HqKt3trDNLN/pG7aAcsc7m9BT&#10;dORjswAJAP1/wrzMRR5D0oVYz1RdVtRgiaRX3SMcKFXt6Y/rU1uqgtNcQnzjgjFVrlLq73RqskZU&#10;gloyePQ//WqpNcXlis0bXTXMgxl35Iz0wKyjojSemxrHdLM0gDhSPukcCs7U4BapLcov+k4ygH8q&#10;rafrupyXvlpGGEIyzsnUGrE99JeXTeYF3rwqkc/hik11Fz33MjS9SuZrLbdXztcncShOAB6Y71hp&#10;fXcdz5F1yFmMiqBtVh7+tXLy1jtb55I2kWUOc56jPPWlP2abVCpuFdgo4BzsNaRbb0Jly2Kmjm1s&#10;bsi6w88pJUZ4UZ449a0tSS3uY2im+Xr846gH2qnJBZtfx3Uv7wofLG04G73FWLy8hjmBijLMR98H&#10;5fw9aze9wXuu6OYg0eKCKaKJi6CUlyD6/wBK6TRrUyRxnaAqfKuev5VTNrtMjxeY0a9Y+gJ7nNW7&#10;f95Dm3lDP1ZAegolds1lJNk9tfws7WgwQzbs9sg1P4ptRcaPIVIDQqcAj1FZGjQyLdttTcA+Cx9T&#10;XQa0vkreKRvjFsvJHUjr+FSrphTu2eQy2jJbwSSRySeSxnVgOUI4PtWfqeqeIJ/CUcMOwW1wB87c&#10;sp3fw/3feuvt9RQ6fdWUkKpBJH8jn7yk+1anhux0dtCto7WzjdoYhiQr1XPJP413QqcsdTDli5WZ&#10;No8IZ2kzvuHihhCMD8uB97J9c1z3xAv9anZYLaeT7VDEywYHAh3YbkfpXQzNDFLFdSNIZppghRTx&#10;s/xpusWTR3ZaaTy5H+Vgh4ZeoU+3tWEZ2d2aRhGzRW0+axszaw38kspaNXi2H52KjOSW4xnqaxfE&#10;bQW3ihPEMzJaw2xjIdOiOx+YY9SMVu3ttDNd2VwYSpNu0XznJxn7uOxPrS23h2fWLdbK4s8BfLmc&#10;H7pkU/Kp9RjFaRvbQUIqKfYxtS0W2j8SzXAzLcapG6CQtgJGVyTk+uaoab4fm05ri4RXia5gjX5O&#10;siqwBH5V6PrXhn7dfWjTCPyYRun2nBJxjaPaupstL0sac9zOqiKL+KTk/lXXShLqTOvTUdTkoHa+&#10;1dXGVs5ITECR95/U1j6LpTWOuTWcMOTdAo+5ckBTxj2Jr0iy0/T7i4SOzliKOwZgOD9TTtat5Ibt&#10;mtEtYjtwXxuOP6GmqCIVePK4o8/13wneQ3kMr2skrrIrFYn+4B1z6mr0+j6jo+py6nYFZ5biExbW&#10;BzGrdQPU10xa8k3LbuFDnljyT7j3qjLqjW0r28y+YQMK5Pcdc1tyJmLqvexF4O0mPQZZ7i81Broz&#10;LgwluIznp9K6bTrNcNLvjht5G3RwAcBfr3rz691ZrW0mSMwIm4ySM/Jz1qPQ/FX2mB5728ZDIdiI&#10;F6/T0qHDW9jKVaS1RteIfDUOuaj8y2627Fiy43EHsRU+heHLXTQ9tZr5RucRyMsajeAfXtVC1upY&#10;NPmvYbpnZRxHg5PvmpdG1XUby0e7gXK9CZTg+4UVolokaTxFSaRneK/CcAvLXdqnlRQs2SkYBcE9&#10;6uaWj+S1rbsZwBiQHJQD6dMmsyxg1C/vp/tyssW/cfNB+UZ6D1rR1LxBDY3ken2DxRF28vapHA6c&#10;epqpUrq4Sqzvrualp4a00xwTz2tvBKoYRnO3Oe23ofXNT+H9LksbqSdTAse0x7kAHynvVKOLUJ7i&#10;O2uC0sjESLGoywA7Mewpbi8bT7qaOVWcyHj057CplSbRPNLcvWul2E9zLbpK8gdfn3PuIYHIIar9&#10;5G8Vo9s84kvNuHEb9D257cVjl4fOWG2DIQMSFD0JHrUT3K6Wj2qQyu8xDBmPBI96wnQuUqktypbW&#10;t1/wkUUmrawqafAu9IYu7HuR3OO5q3rNvZ3V6J7ZAlgvEbOMFvpmrUcdozQ3M1urTPHtLsM55pur&#10;Qs+BwYY8ELjjNZShNaI1jNX0K1ks9tJJMkkXmAHYgXPPvUGsWMuqXtmEk/cK4kkXJAk45BqO7vZB&#10;b+ZtkEwfcUwMFf8AGiGeaa2e8VH2rIC/OBjocVxVIzUrnXHRDdS8yzhuLSN1aOWRPL4zswemfSqe&#10;rswvLVgSWMuCBxkd81pS23nuW8tUVV+VR0ArHvot9zHLDgkDBIPeod5bhdEGvvIiLkbWZWVMN0FR&#10;6UWluTcAb5IIyDGcEt6/rVfXb6HFuJJIwi8/IOAWOD+VRWlxcQakLaMosjPuEgOQwxj8PWtvZ6Iz&#10;vdl4atMqPJuaMSbsIePmH8JHamw+JrhrC2tn2pHuEKyA8wgnrnuOau6L4ebWIba2CmUzOzS3DP8A&#10;Kv8As4/vd617v4eRLpdzcJeL+56BwFYrnGQK9KlhE9SJSgnqyTV9P0zQtPs2Nws6zI0jysgUSqOS&#10;QRyRn1rFubSTV7C12wGTyXD4GcEE5UY+ldha6BYy6BY6fdTCKO0iPMnLtznior/UrDR4vLukIzB/&#10;ozMM+YOxOO9a/V03qZ1MTG292c9Y6tb2Yu1kiSJbhwpyu5kzxs+h9a0rXS7KxtzDHKxv5I2aFg2y&#10;Lnpx1zj1rhLbVrq61tNK1CSx06B3Mkklw4SKKMcli3Y46DuatjxpbyNfHwmVv4rST7Ol3LBtJVv4&#10;snt1Arb2XKcTrTucx4zv9UtXXSXFxcPK4UNKAEXJxkn0+td14G8BXVq1rrWqarYTHyyq2crk4x0y&#10;PT271znjbx/Zt4ae2tNNiv8AUeBDN5g2QHu5XHzfnjNc3B4h8T272rTX4Z3USsFcBY1xwOOjVvFt&#10;rYPae7emvvPei1tp1wboTJL9pYRiNVwsbY9B2FX5ND8NKp+zRRPdOPnXqZCfvNntXA+CNSjtEgkv&#10;L1byTed437vLz0wx/WuuMbXs8lwxkgypKTKwVQvfjuamLaJjOfc5D4h+CNNnZ7pHSKSEgo6gBSuP&#10;Qc5rJ8B+H2a31g6rbQxO8CtZrMeXPTPHQ47V240eGPxHI95cStbNCfIgX5eSOGJ7/SrE1hbtYRFt&#10;NktrTzGkXKYUnufWtHUdrM1cnbXc4zQ/hfptx4je41mZLmwaAIVilO9ZCPvEHsKd4R+FVmt5drcG&#10;0FvDdEh3X5lUfdII6iu6tYoGb7Rp+GdDsZT3jPX61zuuX+tajem00Ozit44pceYzfOCPQVSrScbI&#10;FiKm0TY0/wAK2Oj3N5Ol49yGj2zwkD589MAfd7Vf0640PT76JZtPgtpS4jadYwS74yM/WuZW9u7e&#10;9kjvIham5iD+c5O18HBK+uK0tQ1G3sxbWsenS3MDHzmuUGSwA4dh/hWPtG3qZSqVHuJP4ng1DUrq&#10;GLfBFZM271bHJNXW1q41GayuEty1tMgMZGDtAHf3rmPtENql3ecbZgUKsuD7fSprK08T3ditxbqb&#10;GFkKxys4VDx1A7ipsyIxuzu7ubTZJYfPkWSUIG2bfug+3c1YXyYrCWYQKrKu6JXbseK8ym1xtNlt&#10;pDDHK6ELNcHnHqa6XxLrMd9pyR2Mn28vErIYeAn1/GhN9ROTVo3N63t5L6R1tkWONY/LkmA+YFhy&#10;AP61ktpVppMitEGkaJuBjIH1z0rR8I3k9poEMzSm7uGG64EUZbDD+Ef1NXri/wBJuNNi2r5XnyMG&#10;JXJDehHoKtSTWpoqzjpc43xJ4P8AD/ii/wBuoeddSfdAiCgAkfxHvXjGvfCi1sry4a3uvLW2aVbh&#10;sZwB93affivoG60tVeFbG6MY3AOoPMg7saTUdNtptNuYbjYizDYflDH2+laRqWVjohXlazeh8Pa9&#10;f6h58mnrdTNbRnBUOdrH1x0rX0eC3udCMctnMJshpLkvhEjzgkKOTXq/xe+F2i+G7OPVo7l5o5mb&#10;I3fMABy59s9q8x0a51SNlj02H7VGiiNGaHHy9R+HtVuN/hNfZreGpq6Tq2k+Hba9s5YBOr2zNbAg&#10;li56MwHX6HpWFrC6Hc2+nSRSTIWQLcgIMKx6ke2a7JPhzrV6lprksDRm4LyM00eFkcfwjFejeC/A&#10;ng+68LCPXba7hvWLKZsjJPYhfQGqjTit2VZQ1mz5t1rQrywvXsW5ZRuwCDwenTis8aaYsI+WcnAV&#10;ex9K+mD8L9BtNVB1vUHkO0CK2tITuYerHt/9euu8NfCvwddTSXd3pPn2ln8yIX2ngcK397nmt4qH&#10;Vh+57nx9qlpc6faLNNGY1JKpn+Ijrj6Vmfb5o7eMG4cjLOqhuFPqa+hPix8I74RQ3GkI96m13kZF&#10;xFCWbKxxr3AHU+teH6n4T1WGZ4RaysYz8+Fzt+tKVFPYieH5tY6oydN1S6trsTWczRScgsPfrXQ6&#10;Hrd9Y3qzrO7Tlvv7iCSfX1rnYbF0uJY5AU2cNkdD6U/7VtkAhYr5YwCO9c0qVuhhKnbc9z8Pz6/L&#10;AJtZDtArGUyTOAFQdlx1NVtT8Z6XNompmWGJr43H+jKo4CjoS3YYFeT2utaoqCE3MrRFWHlFyQc+&#10;1U03LG+6T5dvQVkqeouV+ht32v6trkt7fXkm8PIgdxgYI4A/Kun8DeILfwxeCSOZpri4wp8k5GPT&#10;61xGg2NxcXsCpGu0/MT2/GtyRNJ0mGS4kn8zUGYrFHsO1AD98n+lW42LsrWPoHwP4maXUtRvdVDR&#10;xpsEUQkwiIOtel2XiPT9VuEXy1gtCu1S/T1JB6mvk/QfFD/2ppdzcW6zBcjy8ZVgDxkdxnmvbtO8&#10;b2OswfZpreNo0j2vMAI33Z521N2tCHZWPU5l0m9uM2kcrxbej9dv+PtUNx4a0SNg8Pm27udxhjf5&#10;WAHBPvntXJ2fiDT0mtzZyXUTeaYUMj/LnvwKuXup3h1KzEl5EskAZxx8pVuNvPFZSTWo1VnsmbOl&#10;6ZAjzQR3E7quJZpZQFxn09qvTW9rb2EUelm2t7gXAkSRU+6cH5j6/SsDUIbnV7QXFoXZrcZQg5B9&#10;QcfyrGv9cu7JIbKxtI1uHIaWQvlQf7oz7VjO5opTa0Ob8W+Cr3UtM1vULiZ5LxJDLAoUbJRnJyOx&#10;A7V5bp9jbrqekW+qaO6XE0qxMZBlXBbO4j1/pX1HpV9a3lhHBIgEk4MkwHVgeAa8+Hw+j03xVDqk&#10;dxd3Usc3nRRGPKISf4iapVFy2FFKbvsbtroOg6zfX2g6Zotvp0SosDzEZUkDcSD2HauN1W003xRp&#10;3lvcOV0y68gypz+7z8uCfTBr1JXmsNN1K4nsyLq8YJaQQKCrrnDMSOOa5a98JW2nXV1c6DePbaew&#10;jNwt0ANgzhht9cmsJTst9SUnKVrnHSeD7qDQ9Ym0LU5LgW0/mBtuVKMvy9e/WuZ1jwt4h0/SxLCk&#10;l+80a3P2mNWGzHO1gcYxXvNlbTfZryLzraXzyiww28ZyI8fKzHueKiSFp7RrWQyTK/ymRX+XK/eH&#10;1IpRq9yp6OzRwHgjVJNQklvNXjax8+ziW3G3KMxB+bHY8Cr+rTHT9VimRb27doiwKqG2PjDcdgBW&#10;tp+mCxsLu3gaO4g8t/JYAERp/CMnuK5fwRqlzeG5026WaG9lDxpJEQ3GDkt68VPLznLJK/u7E9xq&#10;M11qFjqkelm8+0hYUkuziMKvByB0rB8faBbXGg+JNWu7O2t7618uTTolYnC9GwR65ziuh0zw1NF4&#10;Wi024vkiu47guEmbAeMnjB/hNWrixu7bT4V/0aCSSUblkAk3j/6/8qF7ktC+ZpWTPl+xtJrqWGS3&#10;j2Xiz8oTyzdVOPau/wDEF/4gsvC9rpUmjz/bL6YzTStynlDp5ZU9c5zXtWnfCXw4+lz6/qkzx6hP&#10;OzQtZ4ZFx/snqaxtZ029sbu6uNGYyfZLeJAxUAxl2y3HY+tdFSrB20NqkaSSV7nHfDqxvrfwzqDa&#10;tb5t2bdFA6kMSOSpftmrunRX8rz6xfNFB5M5a1mCFmMWMNGAPl+hwD3rc1HS9TvNGuYdP1S7dsjz&#10;fIjLJuPX39elYVpp+vSWdxoHhvfLBBJ5t490MNC/9zdnofxrHV7EuDk7xR6H4d1WS5tPnhvGgGNh&#10;kTL4HQHPX61LoUFvZ6vfQrY3PlNbtcfa0f52YHnbngY9Kr6LHr1vHGqxQWoWHbEsb7mfA+YH8f0q&#10;5p0l/d+E7lLcpZao75lkWEZhJPyqwHr3rCcWiEnFkWnTz65qkMd5Zi8aKJ7iOV1DlY+QMZ/ix+VS&#10;J4ftdW0+1Gj3U9vc2uZZ7dj87pk/ePQ1mXMcdm8Kabq0dpfadbqbqJUOZAfvANn5eK2CHTQzqkMc&#10;zrHGdimXBdi2AD/P6Cs1zLY0p1HFaHO6d8P9Fm1S5u5nnhu5TuhEpyqc5wcHJBruLnwjZapJ/wAS&#10;77VbSRxqQpuC8KuV/uNxgnI9ax7qO+t9M0+8mhKXbMfOPXCevuBxW/pN+g0qSDyxaS3NsoEglzvl&#10;U5DAehrWOIlsy/aycdzwSbRfEx1DVr+y36W9rOI5EYlfNG7HCngjvXf6RaWt20N79hCXcVn5FxFL&#10;jCTbsZQ5xhuPyrrbvV7q2gkmu7D7RkGS4VRuEij696w7650268JzNHpc9tZs5ntpUGdzHnnuQOnt&#10;WscQuwOupK0Y6nJ+Jh4q0W4la60i9hEEyBXVcojD1I4GR39K3tH8ZXl4lzI2hRQ3yARyxykhnJ+6&#10;y55/Oui8PeKE1y2uo7me5jtYYFinhuZCpbIwHyOo7Zrkr/VLO2XUdSuLue8keSOCzupo97QGPhVO&#10;Mblx3odXTYbkktU0zoby0W1BlcrcyXjN80eWXcBnDZHGDxXmPj3XLrXzNqdxZxwXAK28v7raFRDl&#10;do+lek+FfEeq29tEJIPPRX8tvL24kBPLeoFbOveGtN1K6ilvNPWLSr+YqXXhkk55yOn0qYS5naRt&#10;CzV5Hxfr7TXFzLcRwLKGkwmUIHJ6f1rPuY4pbiNWhnC7SqMnIIHXr2zX1p4m+H9nptjDpml6PA0k&#10;j/aEcrv+cdRg8EEcge9cnF8Hk1fV4Yo5ksPtDEC3khKFc8sQOw+nFenCUNEmP2VOWqZ4V4fghiVL&#10;m0uCZlLAMAQeOMV0vgbWrzQ47qG6sp4zMhZJEO117DB64PevTl+FelaL4ut7XRtdtrm2a5FvOkkP&#10;Iz97g+nrXOalZxw66DIJEihSWOOVF+RyCRtLHik3HmtczqOG0WcLcaw0Xia2v9Whe5twdzxocD6f&#10;X3r1bwP43sbh4tB01ZUluFYIzYIQE8AH17dK8o8TfbdQjBeFIliBIwuBt6Bie+aydDllsrq0lije&#10;cscuitgLz0zRKmpLQxhfY+i/FsN6yxaJaSSpNNAdskrgGN15K89SR3/wpLS1udNjsYYleSeGIyXc&#10;mwN5SY7t0ycVyEd5rl6kOoX5+126bVYMzTPaL/eXuTjgdhmunGrXltcY0sPcaPkK7TwlDIMZIlPr&#10;u7+mKzVC+5ag0ndGj4C1DTbrWJbSC4Sx+3Hfbuzgjz+u1sdA36VzXjLw94ih+0x2IuJolmkE8+cC&#10;Fs8px35z06V1ejTeG9czbxabBpeoKBh4pc7C3IJIHHPat3V7O7g8LzXUl79tdNy3EzDYGkZcLuA6&#10;9AM1PIoBJQsmc+sbeJ/CSeVHaiSCA2xfdh45AvEhHQ8cGvKPGHg3VtI0m2Rb6K8lkICQqx3E9xiv&#10;SvhppUmjaNLqGpYBuG+aOWQ+W5z2x3Fad3o1vdaxb6pazSTqifJuThTnJBI4FSpcrNJRV0jx7SdN&#10;ZpLa4Ed4t5bv80XlZUfj2r0Pw/4oS+u5bGZRbOh2syx5UEDOSe9dZrtlqzaS9xp88cTSoAkseH2j&#10;uMewrI0ax0rSbR9Im1v7ddsud724DBiOvqB7UqkoT1E5RWrLep6Xod5PaXM4ura4jhz52/erZ6EZ&#10;6D6Vl2MD2l1MsJW+t7iXO0Lny2xxz1H0qK/nvjYS6VPMiW6YWKZAdqH0I9D6VkteX/h6OJbWX7aU&#10;27WiYZDDnJ/pWF5N2FzGh/YGlaZYXl3Y/aLW7ics6BcBR6HPU+lSLeaVqPhlrSW3WxlmBmZkIDSu&#10;eN57H6VpN4rsfEUMtpdSnEqgTI38TDGcHoK5X+zFsfEaaVaXEN2jnKxZDBFwTgnt9KbbIb520efW&#10;um6tZeJZbOSMXFxC/m5uGG4Q+o9RXR+Dr62XxJfedawlLhhJA5YrJGR3QnoeOc1n+J7/AFWfTrzT&#10;tJU3t0JmRYSnmXNtGoywB6lfbNcx4H1K31DXbeC9uFgDRGPzZZAnOO7cgVuqbmrsmEm3ZH0LputW&#10;s0O/Uoz5ZIR5Dy2c9fSn6rbWOoaW1ro9nGkLsZLiZSVMj/w4HQcVy/h+xuLW1iN9dKLE4iikkIzK&#10;M5H+8PpXZW0llFbv598sN0MbQg2IE6cEdD3rgm5U7pFTVo7mQrzWtol5ZyExqNskW9vp0+teb+K7&#10;fw7q3iOW71qzvrNpof8Alyi3lpR0ds9j3r16yhn2SQyXKTPklJA2FkHqG/nWD4i0jWpmiuNNujJF&#10;GGKzRfvQM9VbHIrnw3tIz5jnSle6OJ+FGh2mqWGpaVbmD7a7fuTdS+UXjOckKeOKhvNU1PRLr+y9&#10;d8i/uIM+TKzfMkan7gI5IyOhrW0rwHrVxrUOqxXQthE/mlVJDlRy2zIwTjtXZQfC+zm1mPVLrV4r&#10;mC2PmW0V2ChljPzfKcY3A9jXsTqxULs64wcmuZ2Rx/gLXtc1zxYlw0jKHX9x5i4EgHGwY7Yr3l7z&#10;S5NFj01tO8y7iy5L5DEY5w3saw7RIdOi8m4t4Eh+0G4heML8pP8AEuOn0rY1zxjoNjYC6mMUFyHK&#10;mcL8hb1JGfxFeTiHUrK0VYqpXoU42hsPvI01bwjBLp5HmyjCwGJWVm6YcEZz6Nmq+jeHJbW2F5qe&#10;mwpIi7WQPgP9Rnr7CuTi8dW9xJ5WnKkwGZR5OQwZefl9j6U21+IVtf8Ah86rNJMlmZgJYA2Cp6ZG&#10;f1Fc9LL5tfvCHirL3VoWtc8EpeanJe2qWMyNIsm2RDtjB6gE/MM+lVW+Hui2eoZtbu4WN0DmDGev&#10;oSenatW28baTaXF5a6kqRQNAjLNIu4MOoxj09ajtta0+/wBWlsDez3EMtsfKn2fMoP3eR2FelGKp&#10;qyMPrMmrGPd+Abeewum0PUTGwb/SbZpNysv0I/XrUlt4duLe4gVbqcywJ5hQyblYDqKSa9GnTy6h&#10;akzXsZEc+xiQygfeK9ziuh8PX0mr6KL5vJdRIXhG7ZkA9j7+hpOVxxryfQ5WTzpPGMuYruaFI2YC&#10;VvvHGcrj3rP1zUbu81G102CzUSwR5lDIeM9yTw3FdpCbi5uZrdIxbYj3xtNz5bHjAx2zVfxHaaXr&#10;aC31yYmRFGHgOwNj0P8ASqckRzRduY5PTluBIqPvlXtsXG4D1Pb8K6U6fBGq2v2K4SYxiSLzQAS3&#10;+yQelQ6jb2/9kRw6Ii3CwEHz/Myy59R3xVXTrTU7e6K6/qStbyBvskignaQOAVHap1NVUV/dGW/h&#10;uxu9bi1y4YNcAeUyTNnHP3q33a7s9VAs/sl1FHkSggOFHcrn0qR7R10Xk+ZeLzGMARyD2rn9Rn1D&#10;T1Nz9ndI0UkgKcM3daXtW2butLlUUaBTT769ns9aspH02RSFljBQlu49KxYptK8BI1mNFuX06X54&#10;powC5wc8nO0/mD0qhc+PLS0eGynsdShtbjmQSYkG72XOcfSqmq32m3VgJFGoW8EYO1doaJvY8/zr&#10;dVGlZ7HNKc+mh0mm/EWzv9UexudMmEE6eZFPMSNw9Oe1W1uLJYTq2lac08EcmwRyMV2P/FtK1wVz&#10;JZDSdOms5vPWyl86MXEuwNGT8yKO/f2qez8V3emWdxptkYDK4dgsjZ3AegPcDGcc1nJO+hvFWjpu&#10;ex6beM1t9ts4Z7ZiuLuzl+cOvXcp9qztRkltluG08qRgSK2Qc4PTB6GuG8L+Ktc0h7W8uts1vdDG&#10;Ypdyx/8AAh/I81rf2rYt4kGn3ccxN1E727qTwfTjiuJtpu50uLaWhrXU0F8fNhv54H2Zkjn4AbuA&#10;Ow96rC1+z3kX2lZLyIrmWHgOvurDqKxleJYh5rPMYiVRnbnb/dNbOjuLmxVvtReWIhEd+NvPCt/j&#10;Wcq7jJChTTTNK6u1ltZYrawgmtmjKSRXajZIvdW7E1U0ZvD+ladPHp9mLONUDNbRfPHnuyZPH0HF&#10;Z/iG4umv/s7K0cTqd5Vs/MOntVfwJbM1pf2tzIHQMZLZymNnqtddSs3AzoUXzPseLeL9Tk3NCsgb&#10;5sBVx+eaqaPo8l9Cqu6AyfMjPlsD2x0+taOq6TDfahMsC7cc7nOf0702T7VpelFYYncnKqWGFGO4&#10;r0ISXKuUVRNySiVdYW20+2W10+DzHGd7OeGPt7VjR/aEUSpKYSO/UVjXEepX07Is8jKx+6vArptC&#10;0/Uo7As0aMiHYGlOWJ9l7/Wpqx5V5mUn7y0OX1HS7+4Zp9sjq2QrY+9Sad4Q1C6w9wu0Dkr3A7HP&#10;SutXUNStbh5NTkknhQELGwC5/Suev/Gt39vWFbcJaFsFI3J/EZ/lW8Kk7WSM5zd3ZEdxpmnabDJD&#10;cx77oniUP8qr6AdzVrwvcXNje509GaMKdzsvyAfiOtbK6L/a0CmHGMbg/cj0HvVe/wD7K0YCB1Mc&#10;hPEUs5Owd8j1pKopaPcTipxumdLpE5mspZLu8PlMcxIhxu9cepp3h3Qbe41tZ5GiRoyZl86ZUTbj&#10;36n2rD0udZgL27kdLXB2xwgDtwRnpV5dNvLqeOSRtkDsCu4cYrKTSvZlU23Gx6SNatbC0isrUad5&#10;kjh2fZukJ9z0x7Vy/iLVtTluW8myMrqC2THtQD1NWxasAkwQQoo2+aRyfxNTzWr3VgsYdphzl2Y/&#10;NjoMmueny31OiMrWRgaXJqF8v2OfUpLaGfOFUsEb6heTzTNf0XVLJIzcvIbdcHH3Bt9PxrrPCy22&#10;m6qZVhaF5YxCRncPzPOc1f8AEmmaZJdINSuZJTkKB5m7b/QV0e0inaxzylFNqWw/w74qxo9taWNp&#10;DAoUK2xNzEj+dbsWuTNOM2rRFAPmmi+/74rN8nRreUJpsJ3RKPudAp9TUOpWd9rMrFdTSGIfKdxO&#10;5vYYrHRvQ5qcF9lmpfS6pdhZ1lVEY8ISCzfh2q1p9pFdw/apGUiMEMA3OP8A69VdI0n/AIRzTT/a&#10;E8lzvYM8aNuYr6Z7VjzzalcfaLq3sZcb8x+SwCBff0q1Tb1uatO11ub9ze3nnJarC0kCrtVDjaqV&#10;wXxA0FC8OoRMypnJdE2ordyP7xrs/D19beTCuqyC3uZDtdcgqqnjn3rc8SW2na7CtvZSrcrZYRRn&#10;CrzwPbPWrp1OR6hRrrmtI828M+FLa4hhu5bGbZJ96eUYfb9M/KK76/awsYFsbTYQV+UD+EH196il&#10;WBVWzjQCYkLKwzgn+VZmorb2rJL5hRomJ3ScmTPGNvYVlUfMxuUpGrFpHl6XcSpcCCGTBfPzBfdv&#10;X6VyPiW901tMXas77Dgcbd/ufaurt4bq70fyhCfs5OMsMgE9z/hTH0PR7yJLXYqxoMzOX++/ooqY&#10;tdR02re8chBqE1/bweZp7rarGBFFAOcDqT9a7DSLzVo7E+TpyWUMigLGMF2A7s3Xp2qrqUt3pGnp&#10;DFBIYg2FaFcMfTpRpCapffv7gOYhnMZYqxHofSqcVa6FO9tjTOviONYppUwOuwZJNXIdWsrdjNHc&#10;Sz9UY/dUj29qx1jjnkCbEhZDhY4kBC88nPetaKUW9ntgsPMYnAJALuP5AfSslozCyvZFpry51KEr&#10;Jcrag4Abyz9w9/c4raSay+ypamFWtoQPL55b1Jx3rndR1u0trCS+1IBJokCxWwOd31x0rF02/wBS&#10;uoPtvk29pBJ8uHY8Z6delbcztcGmrNHXR3TNatHDYxRwySlo1OCzHsSP8arLhLcRXd47Sj94yqCV&#10;+990ds9PwrGuUvvNjhlniMTLuKoeQfr1P0rbkSO5udyRGGKKEZUN8rfTvT5mw9TT1K2hv5LRtRuY&#10;zuGFVOTGo7kdB9K4jxfZPpOoQT2drbmJX/dQsxd5f9qTHT6V2kFpcy2UH2CKJYd/750ALH8e1V/E&#10;f2WETwWcUkhjX5ZWH3m+v9K3Uu5pTlze6zm5rvVbq0LXUUEaMMsirgKPTFQ3v9pRzQNZ27NGVAXA&#10;2Af7R9TXL2E2vf246tFcSgyYBk5JPsK6PWL3XzB/Yq26R3IG6WV5OVB7Y7Vk4NMHTkpcsloasWrS&#10;m5Fq0iSRrjzWyMg/hW5p1xbzyqlg7tjgSOeSR6CvMbDTbuO3EfnlYJXzcSxtlmHoPTPevRPD97p+&#10;mRWkcSsJY1bZEi7peerH0+prCdNS0kRTnKm9DVu7x4/9WjEg/NGTj8fY1lR2tvM630E0xO5lIzwp&#10;/nV+OKG7KytdqqltvB+59T3NNurW3t5XTT28/g7znAX3+tccqSvoelGtGS3KK6ounrKI7ZJGXOHk&#10;6/l3qrPrckiKbWOJLhxhjs3bT68VDqFjevulkiwkfy+rN9T3P0rJiGrJdSxRvBFZuvJPytn3Peto&#10;0rxsyZK2qLP2xgoe5cSSHK5/nn3rBudsOoytYrJbN5YJlXkq46E5rag0zz51XzBLiUMe2e5FR6rJ&#10;GqzJNCu7hSoPTnqKUaCWpKnZGt4Ytbaa0cyMzFUE0zAZJbso+v8AKqmsRNqU26HnAwVPy7B6e1ZE&#10;d9cx6gTaSnaSFjj+6FPq3rWxqV2tvaES3LTS/wAZVdkZPt3bFc8oXZrCdlYV9QtNHP2YQtqD4ABZ&#10;tsaj+bVANYs4WaSKxjhk3ZcIT8xrEadpIY7tYy0MhAL54D9MfSsjVtXht70xW8m9AOWwDvPcDPT6&#10;0kmKSTVzqNJ1GNtVWVJtg3jcH9K7+e0+32VzJOxih2dR/GD0/CvPfCNlb+QNSv4Vm84DyLY9XYdG&#10;b0UfrXX6dqU80azXwEjzwEEL2YdAB6Vm1aV2XRbtdHH32lq0RkkiVI0kAgPQvg8sfbFX9Pi8mB4r&#10;Q7I2iEeB7HNXddhksbjckayF1DBJT8mSOM1LoGnXt/ibKJEBtYjgH2Aq3CU9i5vlldkOoQiG1tv9&#10;H3ruPtlvUGo7iB722j8sHzEG6QgZ2D3PrXTQ6NE1li4uh+7JCp1OfQVk6xq9j4XszM5Mty4wLdVy&#10;oY9CT3OK3p4NtpsxlXitY6kPh/TWvkF/qJk3o/EajkjtWrqGm3WoRJElx5Fpz53zAEDtjHWuRtfF&#10;D6huhtMwEIzO+7PTrntVX/hMraC2g0yzuBeztlnmQH5P9lq6YU3F3scssTJs7iW8sdMsIomEl1Ko&#10;2/KD+n+Nc5rniu1t5IobRHjDDLu3RF75riPFOu655brFH9nhfhpS3JrndO163+wtZ3jFV3ckjJkO&#10;f4mrq9npc55trc980LxBpsiNJHGkk0OfmQ5LLjuKvw61HdpJK8YiGf3an0968XXWbXRbJbu1uh9p&#10;mXasAX94Af8AGpLa81S6iiumja0tCxRV83cWbqQOc5rP2ct0FO9ro9flnJZmlnjhhVeG7sT2FZmu&#10;aDJc2p1GBpFdUIUlhyPXFYFvHNbadbecWuZ5f9UXc9Owwa2NK1W6jhEd7JI/ljG1B8nHQURbjqdE&#10;OZK9jzrxFb3W+dZ2eRbaNRFBHEVLsx/iNafhnQLi3hgudUh8uZ/u2xO4AevFdzJFJrzNM+myW6lv&#10;vH5QT6n1qjFpt1HHNNqd4be2hlMcUirkn3FbtqSLlqtEEoltYoYxGXWdTmADll/hI9qt3d9Bouiw&#10;kwmN5MbogMkH2NMistO0mR7tL68url1CyPJk7R2x2FbVuY7uBWS25IKx+YAS7DsPSsmrOxk7Iw7D&#10;XLyaVgIMRPEUIcDP159KxtG0/SoL8akvkytGSCzkkAjr+Nddeabp22S11CZIPOjVyEb5iR1X2FOu&#10;/DOlLppTS7PZFtLqu75nPuOwzTSS0uUuXZM1NNJuLf7TBINrxYATg4PSucktLj+1mvpI47gWq4jj&#10;ZuC3+FXdBiv1hMeo6jHaHZlYEjxtA6Z7nNadros0li8ktwV3OrE5wzDrgVSlbQhe7o2VrO8ujN9o&#10;NosjsORFGPl9hU9vHcXt44lsyVwfL3cBRVufWbK3tJo4UEUwbGxfuoPUmufuPFVr5E0UF8JGDYYR&#10;8tu9qzckHMkbdtayrPGi7WHPmHH8qW6uLa222zxp5jjqecGuBi8c3MMjW81ysKrxuIyxB6/Ss661&#10;67uNStI9PjeRQSxzyWx3FTInnlc9JmGlpAkt0qBy20EdT/jUTx6ZDbSQNhfMHzIOw/xrlX1f7QYy&#10;XRT5gdmfrjuAKg8Sa9ZCdpslVROYwevuTWVuboaRqVHsdjaJHdRhbdV2gbQc9BVa88PG2hbJXDPl&#10;VA55rhNC8aX09ybXT7RdiDcQTnaOxrqv7c1RNNN9fQSGVxiPI7eopOilui41aq6HNTeErvUb+eLd&#10;GFkdVjJ6A56mtiXwbdM93LJPHH/yzEeMBj35rS8PXFvJaLdXUbRSJJ+6Ab7xPJJrTu54rphauTtk&#10;IJweMD+taQ5U9UW8RLaxT8MalNpsUdvFIJNRtsiXcn7vjn5j3P0rOXU7WzYrr1yJI5wZ5XDYZSW4&#10;A/w+ldFqVta28Nu1vcwokEhdgFzuI7n+VUrXT457u91OS3tLqS52iISx5WLjnA7Zrqc4nPyxk7st&#10;6Tp+uagb2S7EclvNEHiJP8A+5tx0JHWsTxTZLHZz/aJS9/PhVSQcqB0A9q6abXLvS9J+xmHzX6LG&#10;o2hD2wR2FeeapfavrfilfOucJaKC3fI+vtT59NCowbeiPL/Gr2907RLZSicfu2BGd5HBx6Y61S1i&#10;8aayh02xgkijhhw8cEexSo7uR95ie9e9Wr6Q06Q2+npLclCPMdBnHrzUVj4dtWkuDc2aYZfLjVSM&#10;Env7mnCur2aNeWk1rc+YbPVLmzjuIo4FDSDq0YYjPHH0Fd34K8J+J9U0y1lm06UWNzIPMuXUrvA9&#10;K9jm8AeDLO0Rp7dZbogtkn5QRzjpUuma1qulWZtjEIbXokhQBUB6ADp+NdbnBL3RSdKK9xXLGg+G&#10;9IjtbXTLZUlggBLoj4bHU5PWtrTv7Ee4Ns5lYI5KJLLndjoBXG/21Do+sia1kSWZiXmTGEcEdQfW&#10;m2PiTQZtVNvql5EiXBON0ZyG/wBlh0IrlcmckpyudXrd9b2un/aZohbLA4dEjPzFQcgZOa4z/hOy&#10;13sa1kMEys2d+BGpPJI9etWPiPcRyzW8NuoMcgUCNSdzIOv4tVS0+x2MEllo1hDNeywiHy/LDuwz&#10;k8t0Pahq4KnzayZpXmp6LcFFkS5TTt26VoyVJjI4K/T2qPS/Elnrd2mm2Km2W3IVLkcTuPXnjkVy&#10;GrRnR/EjPqEUkUj7R9mk5SHPTI/zxV7xMkFpJuFtJbXKhfNiiUhZE65Vh2Iod0ivZNM2Naa20jUU&#10;1HxJfLLBGClr5Mod3x/eB6fhUGseJ1gvbObTYzJbTwlJoZGyUBHBNUZdL03WIbSSaWNJbvMMLvL+&#10;7hOc5buSPSsSbRWm0W+k07UjdnTp0aSVly0jEnJHqvFTbmQnFS3kdzql3JPaQtfMgmaBRF5gHKk/&#10;6w/TpT7oXNwtzbReJY7iK0QuJETCAY6EdW9OOleVQXN9JZ3GoanqkVy887L9lkkw0Yx1/wB32HFQ&#10;+HtR1zVGOhWwM1vksJYwPMj9cN1PHY1UIvYy5Z7I7vXIFZN1ncM6lEZwDzKQOcjtzVfSbgokosIy&#10;bxGU7eVDqeCB7isiyOo6HfiHVIQka4VJiQ4DejDvxXX3GraHNJY2cyQWsczZ+1W5xLu9AOn40pRf&#10;U0ty6SRO8ulfbYHk1FZI/MVWjEpTAAyw4PrV2a6srHWmbT0Ijuk+Tzm3KD3AHtisOy0vTrTX7iKP&#10;zZFlyEeRQ6sG4OR/e96W/wBa0vQb59OaKGWVSAssgJZSOPlUVEnoLTpqdZYajJZW0UjSNM43POcY&#10;JHp7ACtq7MOseFTd2c4iMp3ZIOOeM59BXMafqS6hpl7dRraNEGKuZM8NtzwO1W/BuqQzR3miwypP&#10;K1vvG0/KmOST7URkUordE/izQU8UeGJdJ2I0aldzk7RLj3649qwNJsdE8EQvqH9m/b7uO1YQAYC+&#10;YOFDZ/n3rsNUuF+wFrO8ikYxHESKVKn1NeSfEu9uZbe2ljZzDATJIvKhnI4A9a09o0rI2jOduWOx&#10;2Ntq962i2kV9Ikwu3aYBUwYHIwVx078U/S9DN6zSPqDw3FoD5AUZC46ls1y3w+tVSEatfPJdqwMi&#10;I0x+X+6FH1rt7bVLpby5FzD9kkaLKq/RgxyckVnGo7kO8Cvp9rrdvfATahBcwXCkSzsmNi/TuSeA&#10;K0dNtnikuLa4kXz1ciRYzhF45Ax1OOPqaL/7OkMUluSXdS3y87CO9OuNE1OVbJrNoUjnjJbbkODj&#10;nnuffvW/tGwU3JDNV102VjBHN5R+ZuSpIhjA6kdmNRafoOiCBdQhtx9vvo8lGUFYyRwQPXvWVeaV&#10;eapfR20LiGK0Ja6BX5pCOBuz79u9M1y01DSbU6sk1xOyK42INqliOvHStac5dGaQU0vdepw2pfA6&#10;zn0u7v4NQae5lMkmzaOueh9DXgfjXwjfeGrv7PeRnzSAcLyFB6ZNfRvgTX7NdIs01LVLiGSGVme1&#10;ydxLHnPqKxP2krWxuvDNvrNqkm2SbYm5cMW9foK29o5aSNnVk/dmtT5uidrQLdRlzcITjP3QOg/G&#10;rzxR31zaxafE4yArBjku3duPeqSI0krQbGJ5yDXd/CW4sNF8RQ3V/bi4kXiK18stvY9yemKSVtSI&#10;Rd7yR0umfDPWzYXH2FJPs8Vv5s0w6SDqQPb/AArh5dHe51PyriTbKxO1GYLn86+wbLV47nT4UbTZ&#10;onvYtnlKuwY/3euBXn3jz4XWuoR3+p2YFt9kty0Vv1eRvXP1pqSZqp06jtax4fA8Wm3jgWwL28Sh&#10;UY5AOeeRVrRtdtGupJ9WLQ24kBUQpu8v6e1P8NadFBLqkmrkxRQI0bvIuQrfTqT6Vz3hq9D+JIZh&#10;pLalbRy5NoWMfmJ6Fh0rGVkYSj71mz3bQNdlgS2CwtDGzuyTtgZD9G5/yK6vTLOHVNSgsZb5pZnQ&#10;SGT7qsM/eBPY4rC8P+MdBuprSzbTYYl+z827oW8rOdsUZP3mzxk11HiK5j0rSbC4hiigv7lxbGMK&#10;T5agjGTWMpxsOMot6I2dGifRRc2qxzXStIEiCsBvBPPWm6nZmVmia2jhMjBpEYA/L7H+971BAmo2&#10;2k3srXrm4eOR1mbBCHGAFB5z71xWmeIvEFxBBazSJF9nwonmwGLejMe9c8pEPmvdHolijW2lK1iq&#10;+eZSME7iE7fjWrPqpexWzaQpLOgWV0H3f/r1w1hrDadpVxMZkmxIrSuJMgnPOPU1uy6nataQrGjv&#10;5v7yKcdT3Ib6VgmTKfQLrULXR4xZ3CW8dihfdeykswcjKLj69646S9tyus3/ANoI/c5jMjERoxxl&#10;yvU9P1r0XybG4hWKaFLiOR0clT83HYfn+FUfGXhGw1DQrnRbWGCCK4QCFAOflOQCeuOvFE6aepaS&#10;76mPL9v1G0I0tVs7+eAXEcwZVSZB12k9M81kaF4q0f8Asu6Ub7fW4EazUnDIxLck+56Z9K57Qft2&#10;mI8XiHMMNkp8ifzDtJB4BHTHpiodB8QaLfSXFnHpiSkyqZZQAPMmzxjv+dYKkxyk09jopTfwXk+n&#10;i6a3jNqDDIATHI7e3oKWy8MyWYjt7fMOoQs8s05mUvMWXnbjt7V0MdrJPKi3Sxw2/mqwQklQQMsc&#10;9Mdq5bx7pusW8kmtaXLNNc3l0FG1QAA33QO/StoXSsYOXSO5oa9LfW80Mn9mxrbKAxLnK7sdAf8A&#10;IrjPGnjO+8N28bXEcN010u/zEkyYv8DW7bW3ip9JuItSmk/4+fJ8iYDzmHU4UZO0evoK4TxLpWme&#10;JtHbVNItl+2aNMYryIyHZMqkAPk/rVqOupDpa2kdj4J8R6pqXntK8kV+qhoYpSVDo2MHHp71vtas&#10;1lqsy3dnDf7FaERSHEjg85z1/wDrVxuhs+t+IbHXrY/ZntYVszE5/wBYR1JPt0Fb/irVbKx8RfbP&#10;KWG12qhhKjIX+Jveuaa10B8sdjr/AApf3Gm6Q91fWLxzpiR8LjcD0wOnJ5rL0XXN11PZa3H5R1Fn&#10;C+TEoypORlh1PvVqw8V6LdaBEtrcQTWwlb7xzKc8KCD261wmvRXmh640ensshvV2Wschy5cc8enW&#10;ri3sileT0PbtGfSbSa3tUhj8yRS8bO2VkOO/oa546XfWd1IUMSWc8z+bLHKC+71I6/Sud+H2q6g9&#10;jp0GrRxw3AkcSvI2dxP3WUdsdDW/qGoQ27TSXl1JA9ydjuQNoA4H0+verbTXKxTk4PUrzaR9s1KL&#10;VHSe7unHlENGPLkQdQce1aDX0N5byzX1munecQEiXAViPl4HaqXhd1tbmWzfUVuI4MvaurgbjjuD&#10;+tZF5pV5J4ptL6C8LxBg0ltIxYA+o/TIrknva5fPK1iTS73drtx4fBuLtbWErL9pyGTd0A7Hj07V&#10;fsryFlt7KTWYY4470QsZU/d4z0B9qx7+8t9G1efxFrOqPLFKf3KJFuAbPzfdHPPc05pNG1a3ivrW&#10;L7Ot5KbhHYYhdxx+BqH3JjKzsafjjUotGt5ZbiVryySR4V+zLuDKfYdPrWF8MfEmjppR0e7u5Ioj&#10;J9otHePzH3B+ASOgrVnjlj0GLUJoI9y4I+UY5+XDetYdx4P0rVPI1PTJbTTvLlaK6SMEYBHJyeM5&#10;qotWsXS0k9T1vT4dBkA1bUBDN9oOGjJABP8AeAFc74wtkl1IHR4z9lEZL2ccWS2eA2QK8m8YW/iX&#10;RIVj0k3L28QKx3BUuVX/AGvrW9pDaza6Lp+oWmoyvOrIlxMJGDOGPAGOvpzVSUktzepKb1ex01kb&#10;NDbWsmmtDf2EjeZLG4ffGeQGHTI/pWtqevaldWlvDZPdQxk5Lom+IJnlyBz1/GuMbT9Ti8USXk90&#10;8mltkzqhwYmA6knr61saZcx21zBJFtCyAbLnzCFOTwMdKi7uYyk3ubWj+J5Gl8nUHje5ikMLL2C9&#10;jz6jtU+qahHYvBqyJbRI83LIxaUD2XOQKwtb02S7tby4k1KaCH/UqqBSQ+7kn1HuOaPs1gUtXkk/&#10;cxoFml8sncQMBt/UfjVKbWzBR03GeJIbpdds7yDS4jazTs0boCS/Gdxqj4k0vw6NFXWZNLeMWsLt&#10;LCjYVweoKnjPoa1vD+k3mmnztF1Jmnh3O3mfvHkVujANwP61r6WbWbSZtIm06a7vXRsSHG1mJyQw&#10;PSto1HF3NHTUUrM+RNcstfs/Den6jFZiDTr+5lSOR8NIRuOEJ9AO1SaBoOsLbXes21gi2mnBJJ2m&#10;YCNc9OvBz1xX0lc+G/Dut232PUMbl3SRtINnltnAKjp19RWDc/DO+uok0K41aFdJt5NxEIBM2453&#10;uOhI9O1dtLFRtZm0ORLzPMl8Qap4uuZWt7Gzsrq2WPZFZ5RHycZ5JGc9B0zXt/g228Rah4PDap9k&#10;huPJbzYBCA8xztzxwG29R14rzA/C7xDpV1qa6UuyzVcS+XgmaPPDqD09far/AIb1LxPp+l3VpppU&#10;yR3KxvLGpKiPH3nDHOc/xda1qVY8vug48sXbU37LwNb6Prc2p23ii2U+WGtIJIQfOXOGR/UjtnpW&#10;9qlpJZ2dzcXl9p8rCJiCw2kZH3WGcH2ry/x/q11pM8E6faZZ50UpKRuiL4+YfXPetnWoTq3w9hul&#10;v4p/tiot+UX54z/dI7c81ztyqavYzcpzp9Cl4M+JwhuDoepLLd2aOwtYjCr5bthjzj8a7W0+IGn3&#10;cUNmzXenxTrJFPbp0LducdQa+dJtKbTdWtFt5Jbq3u5Gt+DtxKD9324xXR67pGt6XcLBbQyiTI4j&#10;kLEHvnP9KcqV/hY1RlJbn0Homr2scMVi4Q71GWQHaw9fTNebfE3w5qr65BrWnykQEFzIPk2EcEZH&#10;UkdqTw9Lf6Xqmi2dwZ5YJCPOu1y0YJGQpz0OeK3p765RbrSywngd/MRugcE5GB61zrmhKz1LdPla&#10;bGrDZ6j4eja4USRBkklTOGZRWbq3hq1ju7W+jjd9qujqzgD/AGPbIFZ+l3j3XiFrHT1MV0ikSIzA&#10;Nsz154NbviFr+3hhjmhEsVyMIUYAqw65B49KqDlFlvSNzkY/D+s2WkS6hdsr29zISpFyFMT/AN4A&#10;98cV2Hhqxji0+MWq/a0kYO1xIA0sLe/qK871DxFp13v0u0vEWQy75YpVO2UrwSvv/wDrrtZ9Z1Kx&#10;tj/Zdq+ntEqbd0WHycY4PVD61rK+9iYyum0hnjHR7Xwzo3iXxFZW7yXmp2+1XZGVoZGGGaNvpXhX&#10;hfRQEHmB2YENnbwc+/TdntX0XdapfX1nL9sV7m3igJeLllLHuO31rL0nQ9Pg8UyS6gjR6bdRpIPL&#10;jxGBjBZWHBb2q6dVW1MqatNuRxHiO616PT7OS0upRY7U2RMww4HBODwT9MGug8L32pSWlrPfR3Nx&#10;a+esazCMlR3IZsdMetdVqcmk+HrS+0W8ibUNKuE8+G4TbvQZ4Zc8D3FeYeLfH13LFeabo9xJDY3S&#10;IJAQB523ocDgH6VUaftNEjGWIhzWgrs9r8QXWhaPZtdbY7q1vIwZLcSZKnPQ+gPtTbfxv4Ivr2zg&#10;htUhuSih0iXZJCPfnDj9a8vk8OazN4LtvEnhC/uLkmDzLu24LREDDFQeoxXKeFdMvNR1e0vLgzW8&#10;e3c9wUIB+v48HHSnHDb6h7Gq56yPefFviOHw34luLGzsJTaeWhilbA8tiM5Xn7p71sy3klr4XgvN&#10;ZSF97mSOWAnEOeQAo6qa4u+1jw7exWGovply62I+yXMLL5sAB/iz1zgZFdNfww67bx6fo+o29r9i&#10;CeVEy7gc9MEdOPX6Vk+XaxnyKzjfU5jwpqV/p9zJrutWbf2M07qVQ5Cxk8Eqfu1d8T6baa34Wn0z&#10;SbqWygjlaeUzRFlCsMqwUYODnr0qv4w0rWn0Np9Nube3NsCLuMoWMuByMHg8VyPh+bxFoV1Fq9le&#10;Xaaa8RSE3jfdcj7hBzkegIxVR2uWqbb8kaUVr438G65pWpQ6Rbme3iZFlitfMjnRhzvxwf0rrtKn&#10;8PeJrDUNF1TQILe5mXzZGtojGpOfvJu6MD1WtSG58SWdjaail9HMtxEv2m0O3bk/8tFXoBzg49Ol&#10;Gq6dZLYXGqLOkAl/eqxB+R8bWwR2qalS5pOWmqPL9A8KeINFvru+1OG51C1tJDHHEF8yO4hJwTx9&#10;1gO1bd7pN54aca5a3c76VHMUWLB3LG/PQ+5xW8L+HTtDkjgmaV7ZCzTRIwdwR9844IB9avaD/aOv&#10;+F5pnug8DgKIBGFdw3GVY8H6ColPmdyOe/u22OZ0TU5NYN/qFkNl1AjSKsqYY47MRxyK3/CN1rAv&#10;7SC5SBdKu4RJDcWgDAuRwMdR16Uml3Emm+LINKmWO3nFuYo5woRWHbeCMFvc0atod9pt1HHFexW0&#10;LK0pRsgOwOdq7fu1DiNQT2Q671iK2vE03UImSOSRl89gYyQOuGPFN8VaZb/2dcmxkIIw3mlj90cn&#10;JFdRarHe+GpftFobuHeGEUsYPltj72Gzn6j0rJOlfZVN7Y38dutwhVknYurHphcDH501TWjRDjZW&#10;Oe8Pz/bpEttDSeKS3AMpbDxH3BH8q37H7T9suP7Ss7WSe3XdbTA8uPw7fWl8O3N5p+ktFqdjdSSw&#10;SeYktqq7SM84I5x9a0NVvLbUZ0u7PUIY4byJkkWVCdjduV4BpyikVJJbIi0m4vGleRgn2XqYxghG&#10;J6g9vpU2lR6jdfbJpzA6CQjMZXI/2WH9ay4tSt7ewhR5Bbyo3kyTQKHjeQcg9eKwdV8Vazeai1ta&#10;aWZ/m8ueSMlX29Pu9z7isuXsZqXvWjqdTr9vpLamkN4bD7PIoYefAGKN7dwP0rEg8DaLc3Etxpdx&#10;cKZM/wCiSACGQ99p7Ci81rRbyzj03ULG+k1KzBSGVV+ZcjvkcgjjBq1oEnk2YtbV2niDZeKQgSR5&#10;/u1nKcomkJSTMXVfh/oMc0bS29yLsOGW2a5BiIxyoP8ASpdZ8A2etWaXlnF9huoDvgUyFXjYdN27&#10;qOOtdhBcXSHY9s9yjf6tp4kQx4756k1csGHl3C6hdyuAm6OVADlc9D6EflVe0bZtGtOzucZofg66&#10;t5E3XluGZd0iwvkFu7DjGf0pmq2WqQWlnc7I2n0+cqyxg5Kt0YenuOlbt0s0F/GtvqjXkaE7F2CJ&#10;oyehDDhgfQ1ZuJbgK6tLZeYEHmQtNhj/AJ9KyqxTKhi57s4nUrpoElWfMMrEM6uBk59DSaA8kllc&#10;ozSEuOQpwTjoRXa2mlafqluIr/dMWLYWeLG1T/CGHBB9aoaH4U07T7ue3s7qdrcnlJiPkB6bSOSR&#10;0rlnQ0udUMRC5W0vEF1a319avPAE2sTlcg+jdM1rjSY2F1qmiQzTrIMIyr82ewYdM/zrA8Q6h4h8&#10;NWt1Dp6xazYrzIqqRsz3KnkHNYHgz4heKbW5kidUkhkYiS3dfLw3tT5ajhdK5EMReTS2OGiW6S7j&#10;urhkHdgrZ3D0/wDrVo61IurWyJcYWNEwFUALmqMit/Zxe6UsU5ZmPyL7e5rOsNRt7+YwFQShPV9q&#10;/ia9OMZNaHPs+Zbh4mt9K0vREWGMIWxuMY5/OnaZ4n0lbSNLOJYVEBE0sihmHqRXA+PdfmuL17QT&#10;xvFGcBYQdv0yetaPg59P1Rbe1GkGURp++/elcntWlSlaHNIid+ZJlHxHq0N9du1u8/2dfu7xgn8K&#10;wtPX+0b0WkcaoGOZHAywGa9R8T22izeGLaG00a20+7Yldok3FgP4snpXGeG/DGq/2uZLdEIRT5nz&#10;YwK0o14cmmhdeKavFnV5utNtmjtZrlbPaDvAxkgdv8K8r16SSW/knk3HLcF+pruvGt1JbWSwfagQ&#10;o2hg2QOecV5/dXKyRmR2VmOQMnJrTDJv3mSrQhym94c1e6d47e5l3wsRlS3AA6V7B4TuoNQ1O1i3&#10;xsg+8jNwBj9DXzxZ3Rt2LqxB+mR+Nd0viG1t9It/srN9qHzSNyCx/wAKdehzao5tYvQ991cWk2yy&#10;lIjR+DIeFUetVdQ1rRdMWCxjlknjU4LqAzOfRR71ycWvDxB4EttWhkRp0j8mTJ+6w4rmdHv5pdSW&#10;2sDKbjkvOnzbB3HpXFSpbo6+fmpqSO88ZTyRaHHrly6WYmbbBbJ/rD9fSvPLTU9f1Kfa7S3KxtxE&#10;MBUGeM1ta3HdS2e0WM6zqABKwLEj0A7Vn+CdI1SLX0WSOeD7QCCuz5mGO2en1rtVNKNwrRbpptHX&#10;eFr++a6kWR28uMYkjjPP510tprBZ0WGH5VbbDDGvLMeMk9Sa57XtFu9Ncz2UixEj51ByW/rWz4G1&#10;qSyhVpdNCzKSXlkBMhJ789sVhKCtdHLOKirpaHY3FzLZ6YjXaxwSbcCNB9znmq2mQi/ikjcyRxMf&#10;nRTtB+p9Kp6hfs8xvJNxDnIAXORj0rS0W6ZoPMmWGyjIwIghaR+OuRwKiLsJaJHC+KJNO0nUrZof&#10;Mi2OWxjO33xW1oWtRWukS3yzt++clI0GWbtyPWneJ/Dkc8639tLGxUbtiqXEfqefvH3rIM9k8UX9&#10;ntI1wZfvwgDp3z0zW1WEXHQ0rU4ys0dpY6hOtgS1p9jUDcxlGC5Pfmnm0tdVtVkt1jZ+GLM4yff3&#10;+lY8sQ1Swb7V9pjggGQu3mZx/D7/AF6VL4eluF1MtfQxIn3Y41+YBR0PHU1z2aRj70EpIu3F7PBI&#10;lqrzfZLfgqDlT689qS3ntGnUrbzv6kNxnsFAqzq+lQyTyTS2zuCvCs+B9SB0rBt/tEIeIypEozjH&#10;LAfh61EkbShdXidcmoXKMrfZzJOTiKFMMfxPQVk6ppt9OZ7i51Is0pJa1thhE/EdTWfFPJHcLHMk&#10;ju/CjaVVB7+1WNN1VrjU/JkkWGNV6RrknHpTTaJUnDoJoVvIsJ2faAik53t1+prfsN8toTbAxuGx&#10;tB4GfftT7bRL/VIA1vI/l/M21V6D1NZMtld6RdbXlluR5oDKozg1ShdXJcL+9Esayf8AR/JS2aad&#10;WyZI4shSOcFvrWY9lqF4Y2viqPnzf3Q3YPv/AFNaUuoXTTTCG3MihCI1k6KTxlj3NMm0kWsBiu5p&#10;HaTAkcP+YGKL6WNErrUkRrSE/YhKpmXlhnLOfUmpPtEd7GES4KOQd+DjaBWWuhW9pMJdJuOX+V55&#10;FyFHfA6+1Q3119m3m1tRNHAdoJcKcnqcf0pNNbGbhd6HT6X9svSkVndi302MYMmD8xHX5vWtXT5P&#10;t1wpiWSS3IIDKOw6tXEXHiCf+yUs2Z1hIJMSLypP06mtKz1yHTdEiWCZonUfvixwRnsB1PFUpOxm&#10;0462OxfQ4riUX65iki/dxysQpVj05/vVw/ivRdQtRO32t33lf3mcqPUt3P0rq9J1lNU08OWghTZi&#10;MOdzA+uB1arkty2i2mZ4DeLnqwDfMev1P8q3hO5tTrcy1POdOmgs7YQW8F3IG/1kki4AA5Lc9BWk&#10;+oW+n2tzLCAqSqDJJnLydwP92tTW5Y5Git7i38u3uCG55LLnocdq5DxlYyCa6lhgmk89PLjUHIRR&#10;7dqUoJvQpU05WRnRX1veavBCdYZ3kfKQxjkfgOnpmu0tdZh064jc8gtzHxnI+tef6RouqaClvMbC&#10;S2mLjdMw5CnoMjpmu21zw2uoW3nacq25JBZ52zvbHB9uaynh0tzVxXNaWhebxZBcST28sjyNu2pE&#10;i5zn/PWoPEWlR6ton+g2+LosAo38D1OT0+lYmhtpug+JIYb8tc3E3Dvnt6Ads11GqLdNqbfZYPLs&#10;FJb/AFmOfQ1EYuL0Yl7rsjmLVNW8M6YWuoGlmk4jbOEEfr7msbT9aW51KaS9jgaUxsyh88e4969C&#10;lt5bqBpr63N3CeRCj7TwPXsK82v7O8sNTfVptOEDYP2WI/6uNT/GfWuiMVURUafOrrc2rBrWwthq&#10;N8huLkruhsz/AMsgf4n/AMK4HxT4ju7nVf3t1MyK3Q/w+wHYVtW1y82nvMshEzSlDPnJcnt71U1P&#10;wHfvpYvcjeSXZX+TaM8cHnPtXLVhGL941pxvp1NHw/fDUbSPSxL+7uPuY/5ZyY9azDZLP4h/s+4+&#10;WKNS8jgdFT73+fetj4deCdUe5WSRvssUZ3h253j0Fd7q/gaOdvNsysslxHsncHauM5Iz74qKdFc3&#10;kaR5YxcJM4nRfEM016LxfusTHGqj7qD7o9uK7nwxcSWdjC0mJW8whgBztc/0qhZeDrrTXRo7VbgZ&#10;+XaMoh9R6muitbGdYVjNuY34jZvfOc/jWdbD3eg4csFvoS+KL7S9Pjivb+FZZEb5YuS2foK4XW/i&#10;fJcalHpun2L2zqw8xdu3Az3P9K7DxZPo5UI17HF5C7iWYGQkdz+NeFa74qh03U55tPt7aWd93zYy&#10;ST0Zveu7D0Fy26nHXqRqLRnvEviTRNLsraTUL8O0qZ2KRlnP8Of615h468fWusXL2umW0ZeKQfKg&#10;LF/UZ6Y9TXi+va1qmq3Ucl1LNNIMiNRk8ewrf+FV9Bp2tTy6pbzkSKqpGoyCc9cdc11/V+VXOVQq&#10;RjzM9f0jR7a+imsw7xv5AmBVSoY90z3rjbS4k8KzXE9sq3Ety6rh1+RCpyMH1ru/Eema3Ho73dio&#10;iWaMOrhuQCOw9a8l07w/4q1W+fT7eJg9y5LyvnAx+g4qaUXLc6Y0ZShpsU/HHiW+1PU2kup/9J3E&#10;nyzhVP4cCo9K8PeIbu1+0JHP9lY72aReGPr71R8Q6LHo2pxW8zG4jLAShTtyufmr6C8FWcms+GIJ&#10;7K3lj0WMKkTzupZwvGCB2FbNqCJdoSSaucR4C0m2s9Qe78SQzeawH2WUxZjPtjtXex+HtLm1ZNR+&#10;z/u4mHzINzAdeBWlrGpWMWFhEUzxrsiUR5xjsBS6RqOpQqsLae0k10d2wsC5A9AOgrmlO70By5dh&#10;ya/p6XTxf2KZkibCtKm4e+a0NW1QRAutpujwFhWOPAb6+grPSSwsZpXmvRFcY8xomGDx1AXqa0F1&#10;211Ao675EKkNn0HbA6VnJaCTUX1sWtLvJb2J7rUNsMY4SONvlXHc/WtG/wBa0hrZIZrmGWFY+QIw&#10;FX39z71yusarHNCRBai3t0wpVeF9vrWPaWrieKWTLxRNlTIPlPtjvWfM0Jp/Fc7S1zdaTFKzwrbs&#10;2Ioyo3Ads+lQvp8jRTXE0zGGNsxPvKNu/wBkenvWLea/atcC2gZWEQ3XDxjJUev4UyDW7OW4fybk&#10;3cPKhWk2h89+eg9qFMFO5Jq0atqEN9bafPNKHG588Pkckk9q0NU8drp5js4LMSDbw6rhhjsT3qG7&#10;1dn09LWKOKAIweTcCMj/ABrIlvdH1ObzJGnkn3E7I/3ZAHox4pylqO0ZPUsapqVsskep317N9sm+&#10;ZLEx7SV/vFieR9KW11nXNcIh0+QLDG4Cu/yjceqj1NcSkkPhx57/AFSHdLdhhADJ5ixpnksT0Ppj&#10;rWtB4jFzosNxBb+SIiWjUMCfbilJdRO3NZ6ne3qW+6e2v41gWQrFIxOWLY6/T3rz7WPD154eu53s&#10;I1kaTkPuwq/h3qWfxA1rAb/VNyTDDeWzclfek8QeILjxVoBvLSMxTRgLHzjJz96nGTXQ0jJr3WtD&#10;mtPgvGtLq6vlgOQ2QDl19KydJ1bxJql+EhgaSW3wBIvDKo+ntW5apdRRXVnJMJ5nTdM8a8BvQVS8&#10;G3ms6Ut5HFpfm27sT57AkLjoRjvWkVe7aHy3T0Oua8he9S3j024J2gyPIMZXHP159K6S/sfDtzIE&#10;uJn37MujIMbscKK5vwnfJcTST6xdCBw4jt4ypYAY+8e/Wuyt763S1mj8uwuyT/r8Fm9+c4pRag7j&#10;jNRdk7HLTWdro+rpcaTbhwyjzd8gAPqABW7cagdWmH2390oIBSM4IUenpWfdWenpq0N55jsGQ/K7&#10;bV3D0qrZfbLrVlVUPlqpLMDgY70VWpbCndyvc1r7VbCa3W20y0meZDlcjrj0p9lq15bDEtvEscoy&#10;M9c/4UyC2jh1N0tG3Nt3LIeBn0WornRWdI7oTTTMX3PnnLDog9q53EmyfU0tRS9gv7Swysk1zCG2&#10;qvyqW7f/AF61/JFnZmRZC20qrt1Ix2Fc/Fb6l/bEaTF5ppVBcjjOOwPtWldSyNCLGGJ3JJ3BPurx&#10;3qlcfKy9pGpSak7SSIrJtIZduNik/wAzU5t1WOa3NnDGspwSAMsB0BPoKo2dubaaAXUwh3bWVV6N&#10;WpPqVg2nyZdjMh2xoPvMO7H0qoyaFzJOwllYQxwSP9mgWVySHVuMf0qG2ihuZGkEDMVGDIM4X1qz&#10;pc1rdWckt8/l4cMMHHHZBSX1zYx2DzzTyLG427E6EDpiqvpdici1cLYhBFBE8zbRghcism+037VK&#10;n2qELApG2NuQQPai2vDcx77cOkWBl8EA+1TyTswaZ1eSTGMluABSU2CbRW1vRNH1K1XzNOt7WHYV&#10;3Ku0uazLbw3osfl7bOIQqMNGRkH3B7Gs251e5ub/ABNDKgTPl9wfwqbUPEW3TxIxCMhHzAYHvmhz&#10;lcfPU2NzTtKWa+jujMw8lxIcqCyleUHPWq2sWxXUD9ntxFvnMhZuG55Kg1BZeIoZYiYWSZghVCRg&#10;ZPcmsy3vIzIbjVL5y7S8Rg/dHY0nWlYSk2a95Y6Eb/zZNNjkd2yxkO4lh71R8WaaupW/zxupRQsb&#10;IcYA6Vehmhng/dqpjPywhuoHr+NXmt3MYWaRmjPG48EfShTfctT1VzzKw8CX9jcWlxrEkk1lKWlj&#10;WObJVieMDsaoeKLF9Gupn0ue8SIRho4oF+dmf+Fvbd1r2Af2UlwiSXQJQYjY8leOtc34o0aw1Z1k&#10;SaS0VRgyIfvt6/jWyrA5Rm7Hl/h7w5Z3Vx52sSrJdzsEba2Qhz0ArvPAPg2HRdI1SezuVnuTLlt2&#10;CAn+z75qhcaHfaG11qUUEOqNdQgr5jEPEyn7w7dK5vwnrt5J4sMmovd21tcIwWOM4y56fWtFJtXR&#10;Eo1YpqOx3s1rpupO/nQ/aIB+8kDptKuvHX0JqreJpFjPYRzaOYEijwTGu7z3c8biegHHFT3F3Z6P&#10;Ff2WosyXDKJVL9ZA3QD3NX9ejkvbfSoYJY7cyxrIHR84A6/Wlza2IjJ7GA1lqum6nHqFhN9rhY7h&#10;lceSf/rVHqOl6e+krr1/bzi8kcLFcMhPmSH+EY796Ua5c2sNtYrHDPNqEsirz80YA24x2yea6vVb&#10;DU0utDm822gtNOUGGJyDlsYY4Hc5oi1fUqM0uhxmnxz6XN5XmSStcOqsjdXLdTz7Vr+dFa6xbizi&#10;FraC43PK3JdB97I9K2p5bHcbIaIJrvGUkkfOG6k+wxWT431SHUVsrODSHtzCm2VbZedp6fiTSt2G&#10;nCW25qPJHHp9/eQXMk0pDyKrD7wJzknsAMACvEPiX4n8yZreK6TLqDIGbgN3Fd1ruszeHPDWmx6g&#10;diumyZcfOgBwob8BXz940vBeeIrjYyGNn3Ar0I7GpjTcpCgpLRnonw71/wAueS+W4EdvaJ85kH7s&#10;DPT6mvQNO8c6JrEkUUW9ZZCwLRtv2KO7Z6AV88adIy2klp86RyDzMep6VJdWd9psEZ+0sguIw4Eb&#10;chD0yR0+lU6Gu5NSDn5H09pGuaZHa/2kGme3jYiSU9HwcAgV00muX0KpeqwRXQvGA25gpHGB6V80&#10;eFL6TUo5XvNXtNOtbS2OQGPPHAx3P+NetaJbf8I/o2lajqjt/p0HCyPtLk/cAU8kA456UvZtamfs&#10;2lqzty013eveQ3EH9oPGDgtgZx0+uK6OyjfVtPitrx0g2ELMMh8DuSe5NcPpetahfC4nktbSO2sP&#10;lmdBjL44B9zXEaj4zntby8hs7hFmS1d2cE4T0A9CfU1cJcupoudbLUn+KWk2FpNe61pV3bW9vbN8&#10;6j5d2Djbj3NY6fEfTvEM1h4b1XTbKBYPmJkbA3EdcH2ryy58Vaj4hv0gmkZ7X7QvmRKeJCG61T8c&#10;6JeQ+KJ7pW3G4cFGVuntntW13J7mtp1EuZ6mvp6aDB41eWaNbi2lkdYwv3Rzwa9i0rwb4ZvdS8+z&#10;DWxtiJd6nB6djXj3wz8Nz+INUW33QwpG/wC9mZu3oP8AGvedK0aPw8LdrxLpY7cCOLfyJEJ4zjr+&#10;NVzW6m6lKKvzFi80vxDotnFcade3N+1yPMlEhzIqqf4SelR2esSQi5n1e9MFnAglMecudx+6T6e9&#10;dFDtuZbuHzvLZHWNViJ5TGePrTvEGj2VnbCW+sZbo36LGxBACqD0x3PtV86aMvdn8R8p/FjXrfUt&#10;du5NLtfsttJO0rHzSWlOPT0HasPQbi/sdTVtLZnfy98m0cAd8+wr2D48eCNL0+afUYY44Y0EZYbs&#10;53dvauJ8M2V9dS30miWKWVpqEaRJvBdhCv3sdzk5JP4VnOy2K5I7p3NrwM2oea91deWkMib4ml4R&#10;HU5BB969plk1Z/BkWsTW6veSIsitIQEKt6e9fMsGu3VpHqNlIsl5CyNDEHOzymzwwFdBoPxE8XWu&#10;mm0YwTxRWwh8yaJiUQdMHPBz3rCpSk9UJRl0ie96XDMdLS9v5fOvWBKrk7S3bPsK4Lx6zQxW13qb&#10;QWcc8heeGNsHaDx8oPQ4+93rS1D4g6Drnw+u/sk0mnTwokbrKRkMEwSCPU54rybSvD6anptzeTa/&#10;mScB5EnnHKr0LegHQdKyhF9SLqc3bRGroviO51vSLrRVsZY7a1uWuopLcgCFGP3XPcZxz710uk6l&#10;qFnaW1r/AG1cWi+S0It52LlnLZYpgYGRjmuB8P6pp3h65vreaa3lieNV8yJt/wCAxwe1XPDmuLfa&#10;0mnW0d1Mk8gVXbkgE8kA85I9KuVO+iRSir2SPpbw54ltptMtLVr+OykgBMcvl/vHbGNqj+taViYb&#10;+XzLoXMNtB826NCW3Y5+pNcFdM+m6vp11BY3DaTC8caNcqqyDYMM5x0HtXdwX6WOprpttd3N1aXC&#10;tISrhhEDzuIxWFuV2G6fUrz6RDcX8ln/AGfFJaMgdxcDOQOTjPcVxuqafo9h4km1GHSzJKZUl+xw&#10;rw6p/GSOi46rivSbtrnyFmssOUAYSFeAg68HpxXK6npcuoJJfWtxPcXMjgA27qu5D97huRxRojFy&#10;ktLnAeNda1nUvFGnw+dNbWRuVcx+UI4Ei67QM/MPrzVGPxjKzyWFiZ3QzHMe078+qr2HpXf6d4c0&#10;GLxLaSatpV21tHxZ3Bc/cUYaM54zk9az/G0NtYeIJNaktLWC+u77y7Dyx80MUajLHt0z1qXy7AqV&#10;K2u5T1nULlW0+4syLK63ETPI7CTYq85I+6SOPeuet4mk8M3t14ctFisrlj9ptFLSFg2Tgt2J7Z9q&#10;b4vg16a6vLHR7m1vHv4mm2Pc4kiA4MgzgA47UaSviPwZqdhrdnpsdxaWcAk1iKKTfHPGBhS4zjPP&#10;UUKDVtTONPRszPhjea5cWlzeNbW95BZXflJZKm0pkff39DjjOa1fFVjFeXktvqmuSKYysSo0AYkM&#10;Nx+ZfTpmsbwlrl6t3qnl6ZNPo2s3RFtHHiJbebO4AnuccVoatBperLZQ2uoi21G7vZIrhp2KRowH&#10;PXg9BWc4yU2OyTWljs9P8M+HZtFtJIFEFv5fyTq2GBHVDVfUdQ0uy8UacgmgmutNjLbVG4MjjBBP&#10;c96xJdPs5/BkFjpWunzNPlJu5CzeXO/og/ve1TR+HHs9UTULqcQTG2JYBSGYFeASaw9WHNKT3K+m&#10;C3sddks9PuXiXzmmkQ870JztGfrWr4wk0aaeygea5mhkRl8uOXY7N1wV5PtmvMYE1Tw74wnGqee3&#10;2xMxntsJB4z1+nevS3j0dorCFLeaOVwXiJjJZR3/AOA9DWk/cauJppK7O20HTNPvvDcdlHpEFpdK&#10;BJ5EkglbyjwG3dc561x/jW11bS4bJNUhmQ/bdgMWdrD2I6CtaWHUG0y1a3TF1ZSiSO7h+XKZyY3H&#10;ccVZstWstQ1pbiQCWxkgZXjAIxKxwx56Htmsea7uyudX94r6lp6atpdxoV088bJjL2p35VhnC/pn&#10;6VTsNFuNG0zStIiAubeOUtJ5yFQykfLxyOvX60t/oOtR2DLpviKIP5o3Q7gjiPP3VPritSOa+XTD&#10;FcboSq5Npv38H1x0z7d6ltrQE7LQg1yfVD/Z0UWkG4jWUq8UsW5VH8LfQZxUVjdPbXV7peqxQWtu&#10;GDoqL8m5uDk/07VBZ2sc2nxSINTaMuZVtZGwWXpgH29OtZfiLUprLTdPvY7drhPMkhd5VwSN3Cke&#10;3Yn1pxXQzeh3dpdQ23iW18P6lFhShCSKzBTkZU56MKo22j2cyXWk3hwrzhvtA+VYR1H0x3qLR9ZN&#10;npYu2VGsoHXyyW3OrAjJDHnaCa07nULXUtLnvrW6AvZ5h8qLujkXPzEDv3pN9CuexT/s2VrIpa3V&#10;zLB80Mi7Q2/jrknvVVtEkNu2n7JPs0Nmd9s7n92+Mhh+Iq/FbR3NqYpJWiWOTdG6HDMM8qR2qSeM&#10;jVpYrrzPLePKyoxYYxwePz/OktB30OW8JvrV94bkv4ls4dPt5irM4DSMwbBKqehA5ro2s/J09CNq&#10;Bo8ySITh0zwwI9R1qjpDSabotxDNcxSrLcKYZYQCsZxjay45JPert/ZTokEX2GSGWX+A43KccnA6&#10;cdK0dt0aXXRFyymm02K1uJrhptOa3dWcjDKVOQPpz0qe+XEVtffbDIl0jiGSJvur7/8A16wZtQnh&#10;xAIXlRFzEk0Z3uemAOlM1JrKylLwTD7NPIEmWNCroex2k/LzwfzqGzNtrU6Oa0uJI4bhbhZZ5FCL&#10;uUY9eo78Vmx3FmdHubyCO7VROYvtE3CIwOCo/HvVbT2ddet9PhMefLMjRKT+DE9KlictbXF+FuYJ&#10;beQCURDesw9THQnYG5S3JNW1S70jRZpowZmCEhy+GcKMn6iuJu5NT1C6ilktI7SeZA7eW2FmiPID&#10;EdGHvXcSNHfyY+1RSMBxG+MDPc8Z/AVWigjb5bi8hkcjy2IZQsR9PpVwkkFkmcT4n0zUpNYttQgj&#10;xb2b/cnYMu5k+X5R0+vSsS9vbeTwxqDwQNbHb8wWYhnPqq+x6e1ewXek+ZaPpIjtJEuFDLNASH+X&#10;tu7f1riNF0C5sdQmeW3RoonaLMiriWNhzndzke1dlOopKz6HZBKUbJnlngnSZvEemXsdx5ktlJMv&#10;zySjfDOv3XI64bkZFb+jarZ3GrG3TzY71T5aDBZA6HnntnFdgmi6Da6xd6bDHcaeJhiyu4nCxE9c&#10;FSM5z15we1c/H4dMfjCXVtGnN5HGc3+yPCl16/Keetby5W/dNYtXSTOu1rUtGj8QrZ2pW9Eyo6t5&#10;pjML9SrL0aqtsgk1S7befstrjzIpPl8tieAvqOQc+9FrZ2V5f2txeRmHy2Mm90ZSecjj2o8W2ukw&#10;+Lols9SIkupQ2oNcW7GOOMjsAcmufeQ7K176nNMYrDx5ex/Z7ua4SMkqVGRkcOpXjAPXPY1n/Gd9&#10;Xs/DVndbmliumAeTZzAw5457101nYprmr6hbW/2VJ4VIhmhdg9zHj7wU9yAOK0td8M6nd+FbG1uN&#10;In1WIFvtAm+VkUDjGe49K0ulJNmco80LM+b9H0y+1XWbK0062kkvJGJj2H5pW/xr3L4b3HiCS31j&#10;Sdbt7m51CCMZtLnDSoV+6VLHITGcgdKpXPw5k0PxVoOv+HpTdWSyqJJYgw8t85OSenpg17BrHh+x&#10;k8UyakbRotRexYeeq/63cBwa6Ks4OOhTcKUbXOL0y8tdXlS2tZ2spbaVlkHl/uiPcg4J9/wq5p2t&#10;QaNNqNh51vc2ds+5UWPKBSPvLnoc5GKi8Q6RoGneGhdWFl/Yt3p0qtcxAMGcH73BOCD2rkfjJd2u&#10;k6dpOueDtegY3kTGVojhlOOCynOCTkc96540HzadTzKlRLVSOH+I3imLWPEM8VjdK9v8oi2PmMD+&#10;IY9Qan0LR/DsVxc2Gs3UbThUm06/tpfMt2x95Gx0B/Q15z4b1C7XxRaXsQBuRN50YZQQzg5II7g8&#10;5r2Hxhq/hLUvAt5qUWkWOn628ymI2waMdfmyOlekpKmlFFUuShDme56Npn2rStAl1Tw/Yw3NmAFl&#10;tYX3GI46n2PWmaPLa3eum0v9HmtVMa3MSKhU+Z/Eq5459OhryG0+JWrWMsNxp9xFCbnEdwqptwAB&#10;yR0PFek2upXHiqytYj4qTSNQtTuiWRDloj/ED7HtXNJSV7l87k+axa8X+Fo7XWmfwz4n/siW+jLz&#10;2d/EY1kA74HBGTg1xvwv8UWGmazq1prSxxXTb8Osh8tmHYEfTINX9O8Q3k3i6PTfFctvdW9kzxfa&#10;JQNj7ujKwPQ+hrzfWtLt4fibcxSyfZtMmvjGzRfN5akD5gPoaVOPPeMhQUpySfU+jNA1jTNY8PW9&#10;1DqCSXMrGK5UjoxyBn1471X1m5SS0m03U9LzHCoiZ9+9m7bkJ5/OuK8KeE5NL1ddE1qeePQJmP2D&#10;UkQrG7HlCzds+hp/xFtfGWk3KakJY5tNWEWwnjmVw7Hjdx0rCVJp2TLq0ZQaUTsNa1GDw/4Xtre3&#10;ZbtbdlWOaaPDTKW6EH0qz4jvv7P06FbaO3l0u4RcQRoS6THqqZ6jPauM+G+tabrl5LoF5dSSD7IG&#10;NwW3GKYHgEEc8dx0rr9d0y+upLGxtjDehHEjFJ8So4+66E8Y9Qaytyu0iJQlbXdkXl2OrGTybmC1&#10;v7iBrcSTTeSGBHCsnrnNc94e0fXdJ1uNI9W3JaYKwF2VHQ8MYs8HHpXVX/hWXULsXN/bzafeEBYg&#10;jqUlfHBJ7GjS9btbe7h0+70mdkgygM6FSkg5IU9x1PvQpqxUWoS1NC9jt9a04RrLPPIJB+8ZQGWR&#10;P4cnnmiwjcz6ZcPJNHe5fCFd4Cns2e9TXNnb6yUSPTYYC4MyzCY+ZhT/AHRx7+tYd3p+ttcSPEYh&#10;PBE0ts0khH2j2JHp71nzXG218J0Kavd28jSWtpPb20fBlaIohb0yMgjrVu7u0td8txYI9pMVZGxt&#10;VSR+lcho2sXGm6eT4kgMnmxkSRE43KR1UjuDVuy8R6ZcaOYoLu9eETqZRKCw29skcflUaija+pst&#10;capaFbi2ghtoZWbaFOSmOw/vZFSPb6Cts5ZTai8cM00Z8pGboSfc+lRapfR3TI9rJ5cKRfI5cGNm&#10;9VGMqfrWQ92rWoiuphHPbyKyoCWJPsKzcpJmjmtkYviLwyl7HHHZ6x9nto2PmOkOfO+bg5HGRkfN&#10;Wzpmm3Hh7SEspnW8SSXmW4m2be4YPjPWrMmpzTXUlqy27lwHgPl8t9f7p/nVqbVU89ZL+2trhox8&#10;yyS9D/u9629q7WZEZK2g17HS4ZrrUru4mQ3ACTCL95tP8Lc9RmsK6tvCOiayL7UrjbPcYaKdJC0e&#10;4fwup+7n17Vo3+qNJapOrWcCK4SeCDO9wf4trZHHfFcn4o0T/SVuoYkvoXJWeFJcsy4++mO4Hb2r&#10;NXb1YpSlf3WemW99oes6Wxs5fLlVSygHerAdcGqOnyTtBK1pC8ZgYENtDAoevQ/pXH+Cv7STULnR&#10;7O4tAIYd9m4j2PMOw9M9j64q/pXiSS01GSy1iSKC+l5EcR/dyqP4SezVPK7lS0fqdPbWumXDSSJd&#10;G3mXcrRF/lPuVP3fp2qpeLCpSGWwjupCn32XcMdjntVHw7q1vq2qzzrZ+UNzQlpV2kjvn1+tReIN&#10;WOn2LwyRQRJEWjjn34wCeEdRzj0NN9iJqUUrkkNnqkMkGoW9/DtbdH9nmJUAH+En+WelWL8NYRrN&#10;Or2c00mJV8/zACePpj6c07w7I1xax3CzBbpYhugl/wBX+v3v51SeCbUDqS3nyz2xEq7Yzs29s46Z&#10;xT3E01okV9YktXcWbarqTXBQvG0XzcZ5Un0rL1vSrme2udOT/iW3lyqyQzSITyON27k5/wAa07ax&#10;8O3V5FrCW5acqEZopCQnHRh7+taF0jeXBeNN9ia1OGEWXSX356dqqKaegRWh83+bqerTtGPPFuW5&#10;JHH/ANer+o6e9nYtHbRLG7rtJHJxU1x4iFnbta6Whi5+baoP69BTZr5v+EfMlxfQyyygsqQckfX3&#10;rvjJpKyOm3vnkWuQtBeOrH5txz/jXpHwi1qO28MXumtAiyufMWXjOR2zUXhTwPJrV2uqaknm2snK&#10;gPjd9T/Suvh8Lxaa1wthHtZhu27QwI9qjG1oOPJ1DlUppxexzth4RutSkudcvL8BIT8sSglnYnhB&#10;9avXOnTJaF2K2kmPnj3HOPTituCY29ta6VbSF75pDK4Trntn09Kbq9tcaXY3DARG7Od0rNn5j6k+&#10;npXBGcm0jdxu+aW54n4xl3XzRrPJLtJALDA/AVzTK1buv7f7Qk8u4N02fnmxhWPcL7VkzEn5emPS&#10;vfpx5Yo56m42FRtyTT2mZgELZXNQOzAbRxRErP1bFU1cxPVfg1a3F9bXenyMkdnOwZXJ7jg4Hr7V&#10;6lpmh6f4P8z9zPI0pDAgDJI9R6V4N8Lr+4sPGFg0MbyI0oDxhSwP4DvX0VrmqpqUB+0olt5fytEn&#10;zyKPcjpXmYi9OpfuRRm+Z05bDbLxNHchzDpvyo3zOygge9Q3101/P58lxJaxRuGLRp8zn2PXFQeH&#10;ZrKwtJPLmZSzlgsi/nmrrXq3NhJFYotwhzyw2qhPUiojLUEne1yqft0Ezajb27PZFSFeVOB+fXms&#10;HUNcvbW42PIt28zbiY4SzD/ZzWsviIR7rK8miutrBY1yTux6UybUrY6gLpYxCFUhY1j4J9N1ac1n&#10;Zoa5VdSR0Gn62uowRW1rYve3McQLsi7Y4APU9M1pW813LdQPp01pFPg7pZm3RRnvkHqaxi1u9lFY&#10;wlrbzRulSF9iyE9CwH3j9aqf2FNDMJ/9Imt14UGTZ+JPpWbt0HCKktDa8WW+uTSpHpub+SdQrwxI&#10;UjcDtgYOK3tF8J31z4Ziufs6w3w4ltSAixAHtjqK4zTPEF5bat9nGpLFIBtjIGUjA65btxV7XPFg&#10;hE1vY6x58xwpwcqPVie9PnaWxXtHF2sbmqXU7k286sXhQxRPBhUjHf6n3qKONY7GzMSXMzquGYDC&#10;AD/aPuar6XImp6PHHcMWdcsOOXPoq+/vVjUtYhi042F5fIpwCyRru8kjtx3FLmb1Jck15G/c29zd&#10;aSVkkCxRpzInGW7Aep+tZOh2du+nzC6u4xcO3lxwKvzAf3iabYa9aTRQ2KO72kabWkxguetWDeaU&#10;3nRWflh8ZLE4Jz3J/pSuhRqK1iFZ7S0WaxjaaSW4AErEZG0e/UVRty8S+XY2u75vmL8Vf0y8jhmu&#10;9iwvcsgTeyg7Ae/19Kgu5liibyTPKwODIVyCe4pF3500jX0281a2SOG31FbZLhf3xQ8gDqM9hV3x&#10;FdaTBpqG5vJ4ol5aX77N67R2zXnWra5cyKIZs2UKt88gHXHTiqmp6l/aWgzq1y7K5CDP3nI/kKj2&#10;lmZKE4NdC9r3jL+3Y4tN8OSMtlHOruxQCRwDyM+ldfCLu/tmnWM21mcKWfGAB1x3z9K5rwdY6NYa&#10;BG00YjeLJeQvyTnj/wDVXb6VIt3c28l1cNb2aKGVtoBZQOw7VNKXPK9wla5ia3qdrDcQiDP3FijZ&#10;hgKO+B3J9TVQXdnJKZNjTyLkSuVwmP7ozyW/lWnquo6HdAhYSY95Bl7gDoBiotWuvJ0eKXTrOAKq&#10;/ecZ8pP7ze5rqcb7FJK+ho2V0sum+Ta6THFG+CgZQZI/x7msfVvCDzNiZDAGO7G7MrjPIHp9akl1&#10;6GxW2kjVWvQB84+4c9GUelZfiLxRrGnzx3dyWSeUFlA+9j1HtUXadkVCUmrJHZeFtNkW5e3sdOS0&#10;2xbN8pzsHc/X3rT1i30+3VLb+0DIsIz87ck9+n+TXhz/ABPvHvUtYLh4TcOFn2y7Qx/2ielddH4r&#10;sTCLWRQ+4hHY8/lVWnHoYxk1LY6q+8jVfs8MZC4Py443sOhb+g6VNa2NyzyWEKxzNMw3yyScjnoB&#10;2qhe2zNYxSW4VZcAptPC1XkuJbKXzLSOWED0OfmPUUKUjZ81ro1fEyar9h/s10HlROW3BCxz6gev&#10;1rjdY1ie3aK3uLuSeckbMLgk9gAK77StRNxBMbi6CIFCt7t6VjkaLFqp1EhDLgqu4DNU5JqzKhKM&#10;l7yMzw7LDcak135SXF+pyYGHMRFdHefZJCsl0gd0+condj7d/wAa5mTVNOivZhpnE5ILso4H41zW&#10;o+LVh1CQkuGZgFx8xz61HK1sZty5vdPS7D7dbyJJeNH5BLMqHsvYHHerF1HDqw8jULeBfLXdDEvG&#10;4nuT3rmPC15NrF2We5dIFXcAT19jXd2VrZTxLuAnmc7UAX7q/WiF0yozcXfY4LxR4TuIzbN4btcI&#10;sgI3Hq+cnB7VvxaNqEKquvz2Qmnbko+4xjHTHr7mujvmWG2lghmWN0U7WUfdP+NcRpWkahb6i0t5&#10;I83m/daQ54/pVVaSqK7NXNy16mlrF5q8Nv8AZNMt7aO0iTHmv1Ueij+lN0o6leBLGWaSUqN5dsIg&#10;9uOtad5ZxyKrXkxdduwIWCgH6d6gksbSziAmvZHjhzIVHQr6Z6iqjFWIk0/Usm/vLK3cKftEYGES&#10;Dnn0WuI13UPES30ge3nCcFvJbHkg9s9zRceNrye7ey0+zhSBCfL2jaVHv7mq8Vp4t12GSxsckykm&#10;WRnwFHriqUQhFt2aPHPG+sXQmks45XQK5DtnLuc8c1dg8BajHocWqyD/AFwDdST+P+Fbl/8ADzV/&#10;7agWWOM4PAAzlQeSf1r2bw1pGmwabtuLqJoLVl3hpMqox0zXROpGCXKU4qlJXOI+Gnw90uw0cXms&#10;LAZpE+WULliD/CPStuX4Y6TaTQ6zD+73vuVWX5iB3xVnVtat5L9YbOaBrVXwqxdvYmtuDULi+t/M&#10;up4Y4426t91R2UVj7afMJVpRuuhSWCCZUaOaRbaJtpTn58nt7UzUYtSmkMNjbwQ2kBBEgUAx57e5&#10;NWL3UlabyrIKJCvDkbQPSnQaJf6Zp51K61BXumXcIG+ZQSeOP8aItXFCWh4v8YPDNzBcrdRWrMjY&#10;Ybhktntx6133ws1DUrjRYNDfS5tPtUHzbs4z647V00Xh28lZtQ153mLncJSvAOOFA6YFXbaQLItx&#10;Z3EZERw7MM8jsfatKtSDjylVpRmlfczNS0KHyFjsbRLS5Vz5czsdxb1qjJ9q02FTNM4mdiPNUBQ7&#10;Y5Xce3tXU6nqFm93bzXVwkz7gwjHUH396p6hcSXFpLJNbWUk6lhE86l/LB/up0B/2jWEZxehPPCW&#10;jMWK/wBDF0Zk1L7bqUq+XcEoP3S+lZOt68r38mXjjtLUbYgihE3dydvU/Wr2kT6Zp0Rgh09rq7bc&#10;rOq5EhPc+pFZ0ui6CVvb3U/NbamY4jwiuf4j2/Oq5VcOVPS4t14mhutAaOXesTMWWQhV6DnAFYGj&#10;yX/iFZZrWeWW2j+UI7lVB6c4rV0rwfbzW8euM8Rs3jKxwEk8Z5wO1XJ7+507SV0/Q7O3SGPmTEYy&#10;ST95iOpPYVDikHKoqy1MQadqtn5ixwBhg7xH1cd8nsK6/wAIQeHktZLqG3W5dF8xwUJyQOF9ql0+&#10;JE0lWvr7zZSv7wIMAZ7Y/nTI77SbNpLW0trgx8NIyn5c49am90S5J7FmfUre405ribTo42nbDt3U&#10;HsB/Wsk2OnfYpHa2eSd3xHGjnf049sfStG/jkvdMWSW0VLeQgxoeNxHoO9V7Lw+t8GYXklspGEZG&#10;IUE9s+lStWUr9zwHx54jv/7Sa2kYPLC5ATcSqc9K7jwFb3lr4dlu5rwRyXKHy4jgsQOp9q3E+EWn&#10;XfipRc3pmsQ+XZQN0rdcfStS70PRbO1udDsMzyPKdiJyQo6J+fauqp7NxUUbTpQVnFlXw5BY3uiX&#10;trqqR3WrZAilkORjspPrWhomkvHam8vmMV1uMZDPyu3/AGRwBTfAfhHWBczxwiWO0T55PNb+L1Gf&#10;T0ru4dBsHjd9Rlkll2mRgDgMB7+vvWDVtGZu6dmzgLi3vGsrpRLFCWOTIi4JHuRzWSw1CTSpLWG6&#10;/s2zlUxgA5Lv6DJyPrXX3NzpLCSS2R5IdxPls+doHVc1WfUNK+zW9zHpq3MErgkMuCn0PoKcZpIf&#10;NFIwbXQZ9P8ACbQDVC6lNwkJHmL6gnuKt+F9RsFX+z3nitk2AllbcM+46jn0roDd2Vwv73T7dURw&#10;GbgZH0rndZ0zTX1B9QjtnivI2/cRIuVkHcn0qOdTdiNJ+TN+yl0/V7xbaOFG+yHczu20OPY96Y13&#10;pvnEWbtGgYrKzEgLXN2Z1a51OGKWEbUbLEDHHp6V12gaTFfa1c2t6FZJOV6BOO5pNNPUaTXxM50a&#10;pP5p+2MzwI+2OT7oY9unWu40jUYE06ETN+/JOExwo7VWu9PsGuxbPHYxPD80eQCcDqTU+rtYWOkK&#10;8rQnGGQocD/JobVyZKnvFkttbl75mLB5UG5jJLgBD6e/tVvRppY5P7Ptl8wRF5HmA6k9FB78Vzum&#10;GByL43mIySSrDqcdAPrS2fiK7jkMlhDKsm/5FAzlgex/nUc1gTb0L3iW6uU1AXi2yfu0Hlxs2doI&#10;5Jqbw1NZ3VzC86/uQd8rHq3/ANasOa9lubyW+1EgNK2/7OnQkHlT+NXmt4rPWvOmZp5Z44/9GQ/K&#10;uRk//q9qd7sbStvqW9f8QaTaMY7aHzhv3PKe59APQVHBqC38bBYklTYHLZwEH0/pWOF0bzZ9kYD7&#10;9wU809tn2Se+j2KkIBwOC57AepobBJSe50D38nkJDtWKJSGfnOT9afcahYwoA12EP+weM1xc2oan&#10;fxeRLBJBHkkfLgA1rx6TaQ2EKOs8si4ad2X5VPoDRYpQa3NU30c0iRW+1o4zkkjB57mr97oej6lp&#10;2Gg3EoBtX+8O/vmuNgkaXWZrC1R03xmVVPUgdq6XRL6eFovtA27jtIz92mrxYm5xZOvhGCDTGks8&#10;IudqoTnPvWAnhGIRSyTXUzbWHmfxd+QPet1tRupHjtIbgtEZC8hx1x6VetWsFjEbMF6y5Jzk0N3K&#10;VV7s57WJRJcR3Wjwi3hVhFFFIeVUDG5vc1Xs9TM0kbPJIyvhWAOcc44rSu4YLnVC/wAuzsF4APtT&#10;YdHtrOUxs5jlkYAc5XrmokhNxkNaGwupJI7Pzk8p8GRmwCfSrEuihyxaUo8mMoex7YFLJpz2yTi3&#10;I8sjc3OOfU+pqrbajcfalFxE2ImLMGOS2Ohpid1saNx8r+XcR7yoCJ6EevvWPrlrpd9cxQ/Y442t&#10;42ImC8n6e9XLPVCrgXmxWc7Qu7oPQH8aoy6nardNJEm6SFSiMV449afM7CjJnNa1ZvcQrqFhHcXN&#10;/BLG0qyLu3+v4YrpII9GTSpNZmhvr5bUGO1tAu12kboG9Fz1p8Et7dabcXFvEkMz4WPHBJHOT7U2&#10;SbUH0tnjskW4uk4LyZQHP3vY1pGZUm0tEcXcWd3pV9btfGIXUqiSQhhmIfeAHp6c1vWHiCw1jyI5&#10;UlhW3fcJZuNzDnP603TdDtb1JpbjzQAwklLjMpmH8J9VI/SsW008TI0sNwVWWZiIlGWBJwAw9OK2&#10;cU9TGfvb7nVX0VzfNFfafLMzSHCuOrD+9UGn3kukz3CSGRppcl3kGTEMdP8A6/vWjpM72elLJffu&#10;C4IaLPzKg4JHoPSududRvf7TlbTzGEuFEasTzl+ApPapb0J5l8Jp+LNBTxtoS23nQRBUWG3RVy0h&#10;zlnJPNeGfEL4dXHhyzkulka5iilMbyBcBsHkjNe4eD9dtdA8Q2sd1GxvLPzIZYmfKliOo/CuU+LH&#10;iddfXUYzd2VnbxgRQ2bJh2Ynll/vH2rooVWlY1p4lx9y1zyDSxY3GjPcLHtt7VvmDn97L/hzRPp0&#10;13Gk11NFAJI2ZFU5Kgeo9ajstPRtSuYbO3e+jjfc4LeUgUDqx7Cqq6jc+bJEJkMe4NI2AAo/uj2o&#10;e5bTJNPsoZBIsUD+YU/dmTjPqcCvSvB0V0dV07xJfyG4ttKmhjjF0SylieFwe/oKy/Cy3SxIJLcx&#10;QXzLEGVRuaIsN+CelbHjDVbPSUn0pmVZrXV4pFWI74mVB3PrWcm3saezXY6rxH46bTYJLuXSrN9O&#10;ld1lhI2kOG9v4sV5P4k8Z28PhfxJdx2C/bNWuVis5HXHlRd2x3OOlaniq6sbvQ2CWsq/atSaSOR1&#10;yCGHO0DpjpXmvxAa4n137A0ymGxRbcKP7w9vxp06LE6fKQeCprOMXYuWCsqAxH+82a6FdUnuZ/sO&#10;oO62URZldYwSr49e4rkI1js8KoJOQTx1rU0gLezBbm4lSAEb25Y+wArZwdyTprWWP+0Lea2mMcA2&#10;x7R8rFRySSPevWLLxG9rpTx6jqDzT3wFvAkuWSIetcBod54WtLwW93meO3UQruTJUk5OB/GavTPc&#10;eKrYRLHbaaiyNsZfkA2njnse+KJJCSU3oeg2U11p4S1WZ0nscIWj3Hcp+bzCT7V01l4oGuWKol4Z&#10;LsJlZpVHyDPZem415945kn0WGw020lvtQlMKvNPE4i81uBjPWpPAnlx+Jy19taSP5xZ24yFKjhX9&#10;88msW+wciepJ8VHS80uTRdQuUllMis7O2Sjf7WPT0ryu68VzadrI03wuZJzA/lLckcsu3BAXt3o+&#10;JWp69L481HSbPdbzTXRZYowCVZq5vzbfTfFEUOkx3AazURSs7fNJNj5zx2z2qkm9xxg7Wex7D4Y0&#10;3wxNodit/orvfzO0tzsY5kLNx7DnjFdhJ4J8H26jTbqznF3Oj/IzYWE9RkDqBxXlPhjVNRs76R7q&#10;3eMx43SSOW8sZyP3fc13q+LbabR7g6hcGCdlLRzyDLAD7wB9fahymtDZzqwVkeP/ABI8OzeHb5As&#10;vmq+SyZ4GD0I7+tc3aLLfSqqxlEEeJCHPT/DHatvxprl9rdyZ1haGyVQkCSLukKjuW9+tY2nXc9j&#10;Jutwh3xmNt65GD149atRla7RFpN3aO90TRPBMKw3cpubixiA3qvySTuf7oI9a3rmx0vTZdKv/DWm&#10;3K3Al8xo5l+dueg9OKf4Xi3aLDI8KeezIdkaZb5enX1HavQYIftFvaR6nY/ZrqZi0J5DRkc8/h2r&#10;BzdzpV0tRiXj3yvb3On6hd315K00doWLKnHTjoB612fhbSdQ0fVD9oi8mSWJWyj7wM9vx9Pak1K6&#10;eztY5pja2s0ke1ZbcYkZQPu7u2etcV4p8bTaNAtqNQjlaRdzCKL5m9Mt3IrCTvsZOrFaRR6/Ilxa&#10;6ZNBPIrXczbQVfIG7gCuKNlqulas8s8YjgsV8sG2lyZx3fPYZqv4S1C717S7aSaFrDdtkhV3IMqr&#10;yWJ9M114+yXG6481N00brKqttUEjpWPkzmna+py1jq8Os21iiWDKJ7hmiY72zt6lc9aX7Dpfiqy0&#10;y8vI4rgNdyB4ZHIYAKQDx05H0zUF3c6t4X0P5bOKd4YvMtZy5DLk88dqt+GrF5LhtWurOG0n1CFk&#10;aJWLeWT6Dt/9el8LuEabj7xX8QeD9NXTYC07Jeovl+eQAMkcJnqQFxWFH4euovL1Fr6G5EiLZ3cL&#10;pswqnsAfn/nXbyafpckMl4JLm88tNqIRuBI68Z5qrMunXV1aeRHGGd1ZoJlIIPQjPTOK0c2xxqa2&#10;e5wXxW8MaLp9r4cv4LMyPbXJluoLNykTKPuNjnn1NcJ8O9Abxpa6vNNdqitetLEshDNGyjI475Wv&#10;d/GlnNPo1/HpfkJcC3FtHG0YUFWbJJ/A9awfC/hrQ/Di2sWmxXMN6V33JdCRvByML7d/rUuouV9z&#10;SlKLbcjy7xJo2r6L4etY9NkvXs4rnz5v3W1Vk69fStjT/F0OorFbs9w91GuHuUU4JYYOSen4V6lc&#10;6lb6tO+hXirKk0hmdfJwuw+g7YpsHgzw62piW7uBZROgRfLAQMwOQTj09O9ZqVOW5EoUnfm0PIfF&#10;nhLXILD/AISRZppJrWdTawzDcrJ7nrnPanaZf+ILcCPULi6sbVLMvE8iAFbvBYoCeQmeMV7lcXm3&#10;Q0sLeIXvkXOxTPj5iD8rflWZqXh+11rUbWea2e3eBz5peMSJIzcD5T0FU5RfushqEly2PM/B3jOW&#10;CxFzqOpJcb5Y1jTaFD4PJwOlSa+TaSWUOj2twlw18ZpJAQ3mIckZzwMk49663w98LdLjhu9IvraC&#10;2/05nF065JiZs4HpjmtC+8Kw26XselWO20nkSJWnm2qiqf8AWBT0BI4+tR7OKvYn2EVszBmbTpY7&#10;62PmTSTOjlBE27cByg28qee1Yv8AaWrad5EdmGhiupPLgDEO+4Hox/ka7DTNKjUW/iG1tZYb+1nY&#10;TJ52DcoeAQvpxyRV7RtPg2XdvPCktuw+1RlIlkMfPPPf+lTGKJ9mr2Zy2lLrt9Dfw30jDUFbfbgS&#10;HK88kDvx19q43xjqGrT6oLWRp47Izh2PQSYA49OtegeIvB15eR2M3hzVZHmabzpXkbEgj7sozyR6&#10;Z5FYPiSebwxpz3GsyWmpWk8jRINvy7z0P+z/AEppJMnlS16BqGpQ6J4Ulu5nJkjhZ1OQySI3BUDs&#10;44OK4OX4hfYtLtbaxgSG5jc7trEEoR1GDgHPJru9Lh0XxD4YfS/7Nt7u4G+6dQoR0GP4ectjsR75&#10;rzzW/AN/4P1Kx1O+s/tdleBfniGV5525/hbHrWlOlCSvIao+1kz03wV42truKCG7W4vJplMI81gF&#10;Mh6bW7nGeDXV6pIIrF7mKMwiMGMnbk7if417fhXj/hbw3LZ6XLIyeW0t8q2skhJwT8wIHqPXtXqE&#10;d7dXkd4v9mtHdMixTxCU7JZBw8iE84OM/WuerTs9AqUnTRBFfzLNJNFcGGe3wskMCggAc/Lnp1zT&#10;vEOqarBrVnfTTT6jFtX5imZDnpkrx+dS6DbieYi2j+23EaGJdgL8dQT0PTiiCVjdPp1xcNpkj7Wt&#10;32EFcdee4rNXQdi/dwQXGm2Gp5EbGdvJZx8sb4+7uHP4VgCKGKM398kiaiuVktmcBHOeHB4Lcdj2&#10;rp49NbUPD2pafeXAjSW5LxpCfukj7+OozWHqGnRyaIn9paQXNrGNzGQh58HCkKeufTtVaFyNGxnm&#10;1K3ZY7rN6ih42UIgJA7Hg4x2NTzPbxRW8ly0FtfTJt+0xz7tr9iVHvxmsyzjsdP157ibRNQEM0Oy&#10;AEApBJ2Oeo9h9arwiS41iNljWOHP3FwTKT97Geg96VkTLRKzOhkuIrNp3vJoI5ZkJ3xDerNj9D6V&#10;SMMq201ukKJ5qDJlUDMnbdx39aWKZobxYW0m/jSZ9qySIphOOnz9vxqG4k1icPaB42mjHm+Se6A9&#10;Aw4JHanpcz1bNyzSafQbS7WFIJ7aTy2jWXBGPbqRWf43srHWdNljlvZbSaRxMGjbGCBg49qSxvLP&#10;VoGEUAiuGfEoXgSkDnH41m+JtQks9DS9sbmMSRPseKZDgZ/hJ9alXvobO/2TnPGajS7cW1sLm9lj&#10;jjaF25BA6gjua6bQfCSNolt4nhv4UuJ7fzBaSKVXeeocnqR6VsaDPDdSz/aI2tZ4bdfMjJ+VyR/C&#10;D0JzxV/TWjTSLvzmMcZOAlxJ9xsYBB7e/wCFehRrK3LI2VVxi9NTgNS8NySeIIpYjdzJdIsmIZgx&#10;Rh1Xnoufat3xRaeZqCRy6Tc3ccluuXt9q+TJj+Mnt7CrnhPS9yTQm8uk1C2hZlglVTugyejg8irE&#10;ull1spri3mXZbFV2twDngN6fWrnKKd0Wqnu6nL2NxZWkJja0XRfEcBH2Gby8pKg4+9610mkzeKpN&#10;EvbzU/LnnSRWYZAkVc9SB1Nc5428L/8ACUWNvDxpOt6WUCyG43pKjNkNjr6Vi+OdQ8R2F7YXSwtN&#10;dugh1CW1UhdqkAZA6HvmpbUkYO8n3O0uZryztGul1PdeXNs8uwj5JAOqsvY+h615zf8AjXxXY6ja&#10;tDcXV1YRFQUkXMsGRzjA+YelejSWMjWMnnxxyeba7o0ZssznkAN9K4fSvE0dtrElr/ZEe+WVUktZ&#10;cjAUYADDkkZyDWlPlir2MpQXPaZzPiTxjdalaav/AGrPY3sLR+SiRSGNx/dkIPUj0FeT3SWzq08V&#10;00do0nlvGJNzqcZBK9wa9T8e+GrseIY8WdtcRmLzojHF+/bJ+ZWb196wviF8PY7W6trrSJIks57M&#10;XIS5lCsW/jj3dj6A12U60FYSoxSujyS8EkN2F+dAh+U4xippzqTwK26ZoPvYzkfWuy1zwbHpvh22&#10;1F7x1e6YMkXDKYz6t3NZOpxTWuitMkDKn/HurY4YHqR68VqpKSui1FPRa2IfDNu91e/ZrlJgPLLL&#10;IsW8L/vAdvevXbvTY7z4e6Xqem6fOL6wLNJNEp3MnQ/N/jWL8MfhxqXiDwuviXw7r0MF9AzRXdmZ&#10;tkqR4++PUEV674J/tDRfDb6LexoiyRhVnEyvFOM46jgH1FYYirGNjqcIxhZnJeFPB1hqvhIT3c8x&#10;jeYKCV3eVv8A4iOp+vakufhLrFvpY1HRNbiuZbe4G63mXazqDwT7+1elRaVbQ3VxbSrNYske17R1&#10;AWNj0YEcYz0rRhu7HTfs9ncX7QBlMbHGSknbOOx9a5PrEk9A+sRWyM6XVte/4Ru1S90uytNOkf8A&#10;0tVLP5Td2KjK7c88dKl3XlqL2zg1CwvLUpuhimAMcmRnhsY/lmtW+tke5lW0ZRvgffBbTbo5/l65&#10;6DPpXkGi+LrTTdbvNJ1eBXsbuIb7aZyu1++0jgVkm5HJUqqUvdOqWx8M3GnQalHpsENxAG3mJhgH&#10;+LBH3vxotb2bw8wm1C/j1LTZLd/sdzDghDuyFcDoR0ya8t1KaSPVo9I8I6gIUliMzWryqyF2JGwE&#10;98fzrAuW1SDTby0vEvre8t2Ksiv8mCeVYCt6eHct2ZuVSau2exL42P2u50qG1FxFJH9onVpSHVj2&#10;HqK5yddSsbuxhgvJXs9a/fxyTsTsYejfpmuI8DHUIrgzQXVuWwwCzP8A6wD7y56jrx2rXPi66067&#10;XwxJZK0FvMz2zyHfsWRegHpnmrlhVHSKLjScLO12ejah4qk0OxSC10ye4u0HmNOHznjBHvWtpGpD&#10;WNHt9QnZrO0uQY9saBikv06qa848AzeKbbWUtp7C4kikQmVwMDZnIb0yPzq5HpOsXl/rFi88unXP&#10;2d7y0lSID7Qi9Cf/AK1c06CiW6Uuu53UGmedZxW2o3cN2tvLtDqFVXTsCDzu960Y9M8PjTr23jaK&#10;NCNoIOwMT0yB0I9RXL+GNQh1bwpbW+sR38V0PmkMK5kP+2VPUe4p0+mnTNa0+OzuHvLG4U+ez/xN&#10;1UDP3a5ryuO7i+VM2LVlg086bJcwXFvGvz7jyD6qRz9c1Ho0Wlq8zLLO8sWBIJADgdtrVj+JLWxS&#10;0utSttkceowmOeNZCskMqH9Afyqw0MiaEblH+xnCA+a2c49SPvetLbczU7atnXW+k2ljqEU9zPK6&#10;7127+FfuAQKxfEa2h8TTWio9rh8rFMnLL1IDf3c9+1V28RaZJY20S6nJcukqrcQbt28eqjqDVm+1&#10;ASW76ox82KBmIEsYMxAOCMn09D1qbvqU5qaVjL8Q2I1wRTafN9ilhcKgfkyAfz9qvG7fQbq1kk8n&#10;ZLgidgBn1BB6GrGnHTGvfMuLOSwu5FyfO+Ref4l7EfSl+IejyzeGYrNY7fUJbacXEDOMM+RynHUG&#10;i6l7pc6LhAWSL7cHuFnddjEx3HlAtGD2Dr07Vyms+Ap9WvUa21CFNUhXzGLKSZ887iQflatXw1JK&#10;0bWs3h67sWlUAWvnbQCB1UH7y9feti81jT7K/gjn1SDTpFQPEbjjPHK7wO/bPeknKKNbQpyTKF5e&#10;6xb20dq1xas0IV4DImMsB24z19a4jxfa6rqUss15qlvbarIgkt4j+7Em3rHlupxXqCvZ6lCbe+ga&#10;9WRi3nM5SZc9CrDr7GvPtc8AmYX8d5q7yahbv9o093k8wOv90n1xwe9VSlF6tiqR9pM2fh3qifY4&#10;Li6kEEgTY4JD7j0Pynp9RVmPxNLD4jnsXd4Ig4USpyZ4z2B6Hr0NclPEtloVtC8EBuDIThHy7NgE&#10;AEYyDWdp2peItL1za1i1rp2wDyLmMEr34J569605NWROMvaa7I9evE0ya3MKzDyfvSRbPLfg9mHU&#10;e3aobrUlaE+UPIjjASSOd/nZe23PB+hq18O9etdegvLfU/sVvIEKqrEGSUeoNZms22mRmRTdXNtd&#10;QuGMRUPHLHngjv1pNk1I2auzymx0GGbSGVboRLLyFI5x6msyWB9NDWCokaSoSzSYDYH8s+ldzrUN&#10;lHqg8uVkXqXiHAHsP61k6rodlBZSahnfLL8yRu2cgdzXVTmmtWdltdWZPg2OxWJmS3e2jz825y2W&#10;7kdgPaus0q5024tbq1tVkVUQt9oPRfqe30ryzSru8bWIbPzHit5ZQGAJz16YrqNWiur+4OlWshWI&#10;DBRDgYHcmsMRCLerOehdVrFWzWZtXeSxbbCwzJOTyffPWtjW9BvNY0t1tBNKu07pZjsRfoPWl0f7&#10;LY+G2MWZboSbE9/UgVPFr2qC2FvIpXyyMo3TntSpxXNzI6atR8/MkcTqfgnS7Hw9JdTzQxSKuWZs&#10;lj7Kvv6mvILmMNcuIkO0H8QK948e6HfataJO90zSSH5IVO5jn1x0ArjbTwUmlrPcaxIgUAFYs/M/&#10;tgc16dOulG8iORyiecPbuY1ZVwrdD61Lp2jX19cxwW9u7vK+xR0yfc+le7eBvCfh/VbSe/v9kLFC&#10;Io2XGw+gHStK18NxafKkkVssEUJ2xvMOZD149an63HYFSi43TPENV0HU/D7xNIzoRIPuOQCwPY96&#10;9B0PVm0vUI9yxNDOQJJG5wSODir/AI38KXGozG+1PUDNL92CBFICj0VaxtS8M3sGhRNdwtA0SlCh&#10;PzDH8qJuNVITw13eJo6rdfZb2b+0bq42OPljQZBrpfDF9/a9nLZaXbhVjAy8mVHPYDNcXa28uvaF&#10;HKA0lzBmOUgenQ5+lbXw/wBO1uzleZd8AVcW4JwN3dqx5FbUyqU5NKSGapa31pqj/YRKZsFNyJ0U&#10;jnOeBTNCtk3G4upJJ3BI3Dp9B2rS1SPUbS8uEmmaaV2J+Y/r+NX4ZL28UXLWp+zRphtqgKrDvitO&#10;ZNFzjd7GVfi9t7xJIbiQrLhgXPC+1dlbXd3faXFMbgszptdZT1xxwKxNP0/WNRu/ts8iR2ajaFGC&#10;0wz6fw10ngzTPtFvcxakTbiGZnhccnH901lVUSFCMZpmPqmlziyi+zb0lkyFG3C/hnrVfw34akgt&#10;luNT80zoWYCT7rc9R611Wr2V9cTRIuqG0YlViCRkkc8cnjmrHiCOzsLsWuram97LGg9wOOThe9XG&#10;3KOqytaRTNdLZ2iyXDOuVYLjb7+wrBGl3Q1W8ltTLKgGTN5floD7A1pW2qs+p2z6ezmFeu44B/2T&#10;3/Ct6aG2vrLyY7q6FwzlpyW+UHvipjNR6GKmlozhvDtjqt+620195dlE5d0VcvIepyR0+protU0e&#10;91a4hh0qMGIAIsMQOT75q1fx2thqcen2e2G0lQCWdVJK+vPetHTZ7c3AtbCa4+z4ZGmR9gkHoe/N&#10;RVlqmO3JK9jJ0nS9T07zY5PL/dtgMG3tnuCRWzDq09zsb7KJEs+AwXao9ST0zSSXVjBbNcTwOoz5&#10;cGGO0H1z3NU9ZuLyTQbbStPjYjcdzADHJ6+9ZK0mLlTloVvE1s95Zvfb4ogrErFjkn39q8yu2vmu&#10;wqtKIlcAgD5cnpXqNrpuzytNhuJrmd1xLJtJVfqen5Vo2vgrRNJuYtRvpJbqQNuSJHBTd9DVOlfc&#10;1jL3eWRyOl+H7mCNb26n+zQEfcZsB/X8a6rUteW38NRw6fIkqIw82Rh+8ZfYdqm8V6LbXV1Fcbma&#10;IruEMB6H8eK4PW7bUo7d728i/dNlEWEDJ9jWtGhGOxhKnzW5WeiaZcWbW51JbVRbRoRFBIoUl8cM&#10;Qf515z8U/FxsJksliSaCXDzpE23J7LnvzU/heG9WRvMuiyMcmWWTcIlxyOetZl54eg1DVZb6S6SS&#10;OPBjU9zmtEnF6lU9E1I1/Do1zVrBbk2I80LtjOPmxjgCuX8Xaxq0by29xaSvKFMaMW3Mn0/+tXqX&#10;ge5eeZ7uS/t4UtQFlKnkdunWsjx94f1DUpzfaZDBFbj5kkdsOD6gUUeXmbaNMOo2ae5554V8E6lc&#10;GHUdRiENsWDupkG9k749DXocWs+A9P3Cz0x5pEOzfK2SuO+axNI1qfTLT7HrYivVCNkwHDIM9Cen&#10;5VS0DUNFvL+eOSzRJHOUjHp7+laVHdGEpO95aeh2Wg+OtPuNTZYxtjAwMdz2HNbtxqF15MN5silR&#10;ycRlc/8A6zXkkcen2Wt/aLp5I7JCSzqnOewrqdJ1tr/TTJbzlIUb5DtyWHtXLJW1WxLi4S7o9Btp&#10;FurQxMPIndvkZhnZ+HrTH8N27xs94s9xj+NDgk1kWFxNGgMjGVQAzADoPr611Nl4mjjsVs4ViEkr&#10;YEf3iq9wB60os1pzaZw0nh/Vb7VZrDT9tnaRLu+ZPnOTyAf8at23hnRdPlN/rUYkCDlWOQT6DFa2&#10;qalqENzM1qUW0XkK7Zmkbvub09qbpl3a65bKmpRmCINnBHOf6itfabWLlN32sQx67o8FrtjtXtY2&#10;yUUJjeKveFvEG0SQ/ZzE8jHa5ODt9PpU1/ZafeJHHFA4SFdzSgckD07VVi8M3OpT2lzbzeTFKfmQ&#10;ttJA/lU2TZLpprc6UQwXVsEWHEh+4ob3+8akuB9ljd5GWVY+c5xub2FVNI025stRmVLyBlIOOp8t&#10;fQep9zUmo3djp96IWhSW4xyM7sZ9f8KvREq+zMaa8/tFlmuLd4lTJIHYds+5qzPd2kVq/mLHZwFM&#10;kswPHt3zUd2dRmm+0yyRQQJINqAAFh6cc4FYur+G7vULWSaOaImU5SVjgKOpAHf61KSfUpQu9HYm&#10;jtPClnH/AGxcuGhb5yrHDEjv9M1j3HxKX+z55NLjV4y5XZAu1sVjeLPD99bw2Udwizw7MjbIcEer&#10;GsK18BXV2qz/AGo2sMzHDMWUY9QB1Wt4wVtWOVOUviZ1/hjU9Q8TWchhhKBSVWWRwCw9FHpXVHwa&#10;IrBoY9Ta4Z13SZXCRZ9u57VyXhVdH8IyyNbzTXNydysW/wBWB3wKtXHju3vLqT7Pbicg7URSdv1P&#10;qfSsWuV6EKcou0US3el22h39tMSk7o3+pRMlm7E1q3MyXbJ9qklsE275Mpyx7KB/Wn6PcXbRJevY&#10;iSeRsZcHEa/X19qnbUIpdRe3ktXaYKHkaQDAA9+1X6jlK+rRn2Gr+WpttE024lueWaSVN3/Asdj7&#10;1XubzWIbwahI0qq/zSITk/L3z0zW5JqiyRD+yJoXmYEkLwM/zxVfVNN1DWtLfRzqcAlVN8zquxI1&#10;I5znmo5l1CPJIrDxtdaxayWry5Ma7ssMrCvfOOpNZunXeqXdmy2Ns6W0jsUVIsnA6nNWNLtdMslS&#10;ztJBLIqCOWcr98A87R/U1ebULmysEt9NRodPaVtqscMfU/Q1neNxxjFaJXMfR7W6juMTNMH3FldW&#10;AYe4z/OtLwxaahFrN010ZJEuCCXY5GOwz61Pb2cdxeR+dIylcKXCnaFPXmuk0xra0iEdxiSFGzFg&#10;5z7n3pR0G3FLYo6zDPo8Ja3dRcSfLtj6RD1z61nSq8GkxzWaw3cpJE247ufU9gBXSyStetLNOvkQ&#10;5zyMHnjmvO9X8RTaHrU/9nxgwgk4kGQffH8q7I+8hu9tDZ1C4jtriLS5Qm/arERvlS/fbXLa5car&#10;Fqc0cMKxmRgyxbSWGOnHaneCpbrUPFenyR280UQLtJc3Qy2T0YDt6Cu/13w/Y28JvLq/uGlkAkDc&#10;ZY+g+nvWTSUtSI8qfvHLW6XsWhfaNStdnmKHVhJuI9R7Vs29vLJpFo0iIzyrlDs6L7f41y/xT1C1&#10;0+zisrO4luRsXesbevXcaz/CvirUL8w2DRTQy8Rln5+QfyrKcdLohtxSaWh2s8EUlotvLqT+ZCOM&#10;KePas3XNeNvp62MM8EEJIUuinc5HX6Ct+/06xXTibG4858DdL03H/wCtXnniXTWgs5FWOWePcSsg&#10;HG4n+lTFKXU1SU1dM7vSNV0+OGORWeWNICyjcPmJ75/pSapLa6jYfbbbFjcoQqLGADj1PvXjya9f&#10;6TdG1O25iA5lK7Sx7BexFdz4QS/1CxN9cWrxZDBDuON/vTcJJ+QRjKI+88Ua5aXMkX9pGSAZV/Mw&#10;CSOmBVAfEJr52hvpniESeXsTA3fU1Zj8HanqVzPJqE6yEj5XUALz79eKjj+HejWmoKLi6YkNg45b&#10;jrW3s4yjdsboQvzXsavhG+Npp0vk21rLazg+YJRllHqKxLvVPJbb9gfyTxjOAoz1+ldPdQ6bYK8M&#10;cf7tYzgvwenHHvVHTNM/ta/tVvhIkSoXZxx+HtXMl0FaPVlDULV5kjv7NWY8HDfNjHbA6V0Xhpby&#10;9uIrKK2aSeSMvK7cBGHQexxVqw/sSzieK3iLOrYVWJ2496kubzTtJtpWtALWa4Xc7A5LHPX6U4uK&#10;YOUbabkfiCF9Fia3a4baSGlWNRkn0q3bzPc6VFcy2LQRPkxvnaZAeADXNypJcW8oZ2l2kSIzMTk/&#10;XvVfUrzU/wCxpo72SR4ohtCKf73UAUnLmYmm0jnrvVhaeItRg/tCKTZIMQupkQ4HLFh/CPTua07r&#10;xPb3WjKsipLcKQyzbdoYD0B6CuGvNN1i7tLqe0txFbjCuVHLZ6CuIvG1zSrw24kdedxDDP0/Cun2&#10;POtByw8r8yPYNP1N5YZFsR5MQcNIGXkse/vXRQzrBPvt75n3YL5GPLHcivOPA+s38Fj9pmMexY8E&#10;FMmVvT2rYttZjszqFxMweRFyUB4BPSsJUWibtdDudU0ufUpjdabexzra5cyyNt8wkfdx3OayI/EX&#10;iKO2gu57CNZkO15QMvIeg47cVhab4qkvLbyhnerBgNpVM/3q5/WvE6Wd5ZJb6o5VpszMoOIzn36i&#10;tIU5NbDalJXlE7fT5NRXWvMkt8pIu5vL5x/9euvfybPTLebehYHc0Tc7s9APpXEx+LI1mCXGRdHA&#10;IUYEgI4OBW1KH1RVlVTEojzye/pUVIOL2NLOS0Vjbmv0S4+0Rz8AYbbzUNr4ygmuksr+ZIUTP7x+&#10;knoPrWC+y2tlaJXeMsFbHJzXNXbXGr35s9P0132NyQM89yTWcYSbJdFvc9Dj1/TWvZZrYBZWOI2I&#10;5I9zUltqluYbj7QzTytgRonP5kdK4200+WwvrUzuokJOIcdh611F3qOi6bpomidHup8mUIuAoHak&#10;1JOweytuzRt9YjtLdWW3CllxgDJQk9B9asJLCkeZGjaSc7VUHn6VhXEgutJtNTWHywTuPHLnsPbF&#10;WYIi940ZlUSeWO2Sme61NmQ4s0VSNUPkkyXD9Buxz6VTuri/triG3uI90rHn2qa1itrMytB5kszA&#10;bHJ4UireqMs9xHK0ip90Ek/Mz9zTbGkuo/8AtFYbJbeaQDJJKjk7h2pMRzFn++2CGxzj61yus2v+&#10;lxTtMygO2cNnNdJYXlhZ2/ysNzR42k53v6n2FLVAo8utyzbWIuLmaK1hVmS081nc5Abuo/AVDqF5&#10;pt1FGtnavbyqq8leHbvThcRRzswmV125k8rIGMetQNrkK2cYS32iJSUBXOD6t61fNoNTLujS+Tui&#10;8h2fZyoXP41I88jCGP7Og/hCgfe5zj61UmdntbaWFzDKzbRIDjIx1z2qnY3t7bukc0XnTTTssbgZ&#10;KKo6/wCFTqC1ZqWSWhvLm3lilKyD5xFjKt/nFcbqOi3nh5rSbRzJPdxSyTX9owyrxlsKPbA5+tei&#10;jSIILZZDdtBPNztWQMeBk7sd/as+91KN5LSO1K+aylnlXlRg8hvWtoVOXcq623OH8R6lqOvajp1n&#10;a2sVlbXNuXE75Ukp1B/GuH+IUOpaPDDZ+cxnaXfKInySR/EP8a9o1jRYbi+hutX81rUwSfZowPn+&#10;7xn2zXB6yfDL3OnteXSrAhKSySIxTI7nGcAY71vGSZKjCNkFljTFt5I2a3klWN2NxHvdE6kgnuel&#10;Utf8I6DBFqXi5bi5k1FszWtssfzGU9MdlA65Ncb4u+JFiPGd55imXTIomSOSIHL9NuM+lObxXb33&#10;w/1KVb6cK2yA8ZdQ/QH8qFzwkYSqShLRHj95e3Ya4ijndAzkSBZCQ7E5yfWtyy069vbS1kjt/IgV&#10;djOFyZn65/LisK3s7ebVTHD5s0Sn7yjHPpz0r1Pwh9qVo9Kkj8mVjmaVMEJGTwG9Dx2rd+R30Y3d&#10;7Ha+CNH1m58PWlzLpVrdpArRWSXEhEkcmMkjHUdzmtc/Dm0Gn6R/aEjSrDbGa7MRxmVmJzjucdq9&#10;B0rWvDB1Kz0yC/tZTHAg2qDHuIXlT3yT1roNF8nU9JeOF1MkO6R969OcDHt2rSDiug/raTtFHnWq&#10;fD7QdU8P6fa6dczWDIVliFx0Xnkn6muI8UfBAxwXGrWl9FeXks7KE53ytnlh7e9e3eJreC5s7can&#10;sVbcB/N3EAgc4bHUDtXLWXirTbm9luLjfbJbo2xgh2rGfuHPbJrSNZp6AsTPtc8cf4C+JLq1WWNI&#10;/mjLMC4BX/ZHvWdc/C/XPD1hJOYleMrteUHox42j39a+kdP1vUobK5v1vLdRJFttY4sEzf3uvSob&#10;vUtXtrNobzRoLgRwh5vnzkt0HHStfbX3QLFKWjgfPemfD2axtF1KRvNK4Plod53N6kdvXvV1UlbT&#10;dTnlUW0NtKrQqU2Zc/KOO3Ne9/2NDeTNeaZayQoAvmwW8ZwHx2J7ivEfijp+t6ddG3eSSa2nfzNx&#10;TOCpzj61jOPOtCr8/wAKK3ifQ5tLsYdT1aYanq1zGEhgtJiRGnUMzHgY/nWNc3HiFZ3mijttIgjC&#10;rIvn4wcdSw5JJ5NOgtJNV8HLevcYc3MsRIPCx4H61HfeSum6h4e0uEGeSOGOz6s8pYjccnoPf2rm&#10;5dCHHujQEPh3wX4U/wCEmju31fxRd+Z5UrPkK5434IycetcF8PtDvrvVU1STziqXayTShSfm3ZJP&#10;pmpr/Vv7G8RW9haotxFpsgWQMA/nSDrknqoOeO9dd4R8bapB51nc20LWN9eJI0Kxbc8/dXA6U6UZ&#10;RTCMmnzNXPUdU0nRYpI76TSWKzptwCSTIehz3x1qqvw78KL4Q1G9vNQa5uklG5jwsak8gfSuQ8W+&#10;Nb638TW4sVkt4WZhFGy/6oE4Jx+Fev6F4YjXwVcXN7fLI14Fb5+HYEcgD0OetUozvuaU69RR5m7H&#10;KXvw70TxN4bj/s6S0tobOP5p2kBDcZ3ZHeuK8V/DqHSYbe50qFL0RlWl44Ix6dQK9mnWPRNJttPt&#10;44rOzgjVvISPLTt0yT6Z6CpvDa26pdpd26yPPnYgHzN6Aj19a3jfqJYp3s9UeF+GvEi6LCHvLESX&#10;0UzPbRKfl3n7vXkj0HavR9J8R/aHsNM1l1OoqhkuJEiJS13ckEDuK39S8DW+p3Uc11HblkUiNBFg&#10;qfcj+dc2NJ0fwzYyXFz9pae5kZUJ6lujFif4RXHXio6oU1Cavc5fUNU/tTVBOt5J/YumF1NxIh+c&#10;E8M31Ncxrl/pV34gt1jhe404Zyx3IpfH3geuM16Fptn4avdO+x6hPOkUkpGY8eX7YP8AU1q+G9L8&#10;N2t7qNk2mW4GxbY3Erb9in+ND03VVJRavIiDpp7mX4cutTXT01GTUlni4QIrcW6DgKFHr+Vdhpds&#10;7aak6POYmId4UGXLZ/kKyLDwnpLXcI0druOK3LRm5kyA65zuIPDfSsfxtrt5BdpDpK+QJ3+zyFJD&#10;v8odW44Ga58RSXNdCcU3oeuTafpzaVHdXsYZ2bcED7gfTPpVPw9poheeF7k/KeB/s5yQfQVieELm&#10;KxvJpNRumktILNVW035bLHG5vUjrUfhDVrqHU5pI1a52BmdXGQATxk9q5+xM5NNxudDLosP2G7hU&#10;uFMhkAZ8oFPUZ6/hWX4fs7mzsLzzIhM6qzQR5zuTsxPUNmrWnXtveXUl1cyAw7uctuG7+6o9K3rS&#10;G3t9TjuHjcK+RIQuAF7Ee1bU1GWhEbW1OMgt5ry1WC9CLujc3PluRu/uhSe4HWm3yTXtqtrBMs8X&#10;m7JJD/rACMAr7j1q542W48hri3tZDbwuNskADGX29vwqOwW10fT4ddvJ41iubjbBAknm+V2Gc+/r&#10;UVMPy6mi25uhkzWuuR2KSWVwsspmWBZZAAT2/TFV11PzrV7Gc3Et7aSlSwH3mHQ5PArqpElvLBZp&#10;5olRJWKBF+UPnnp+lcrDG1zd6lZwERSJKMKWYiRR8xbPauOUNdCZrnWwRa9HqOkamtos7apbXK58&#10;5eI49vPPck9DXUeFNQ1LUPCc+pz2qidJBwrhspjAzjjOa53SNOtfF8jX01nIkTho5Wtm8sErwquO&#10;+at6PJp2k+HbnQ7a6lt5mYrLbyTbiQT9/PXIrRpIyk4panRJcLeRJNLIkJlG1lVud9TxTNFE9nsj&#10;uDjam7J3n/armZ9esdG0S4e1h8yK1uPsomxkEjGWJ/HtVjRtbXVg6kPaSJKGDMMAnHr7ihQ0uKO/&#10;umsdJJWzVdmYZ/NUKcsu7qnuKbpdlpttftptssof5maMtkbGyCB6VgXN9qul663n28rJK6iAIc7/&#10;AEI9DT/EPiaDS7mFo4iblJhCjyddx7Z9aWzNXGfY2PD+l6VdXE97b3kzvaB08mRwMqO4FcVfeHQ3&#10;iI2+oFrzRbsGW2t2blJeh3d1BBxmuxj0+G81hLwMqr5eJTF0DHr+HtUFnZ32nq1092JV3ZWJ4/vj&#10;ONoY9PWnJ6goNO7OW8SfDizbxDoOrQ30mk29nayQmSBl86En7pz/ABjtXRw6fqi+HtRadI7+6s3F&#10;vCksRAmjIA8xwTjfzzU/iOK1bSxLZwqwSQsmGyzMeowetTalq6Xfh0xTJMsoEfnNsKnPHP5U73J9&#10;pJ6WItNjt5g9rqu0MEOFEQ2pIvQjHT61Bq+gie+tdXMs6usgLJvBEZ7MMckGrd7Je2t4txpVu0hJ&#10;XdI7Bg0bfeG314onvd2nRs2GtbiRo0VMq8ZzwB7Vm2E29zPK3Ca0qT6W5t5YSfOELl1OeDlTg59f&#10;asbW/Dmp29zb3ekywvA52XMLAiRV/jKk56/0q7471DWtMmtLgrcXmneSqNCzFXRgeMbT+tblg0fi&#10;bw3FJbz3ltM8ikFNvmRnH3WB6qR1ppkxfWxkWs9vFqV5bQWdztt7fdFM53vnGcHHPQde9ZeqapdR&#10;6Zb6jGkyHzF8uYrk7G+9kdQB6n0rsZbIrcpNbQxPcRxmImRjGd3uO4PrVDULNtR8Ny6brVq0av8A&#10;fMPBiHcp/eFZuHUHBSRzbzTQ63LJJesUCAt5KEyHPAJH8XbpVRZox4jZfsJszNgzSXMZVATxhV6n&#10;IycCty00nw/pplsJNVnfEYZZmAEhHQdOCPrzWZqE1tb6vJLCPtVlAREJGZmQE9CfQ/pSkrO6I5Yr&#10;qYPiB7fQr6Kwi1SR4lyWgEcmHY8ht2eg7ZrYsPEvnazDHY38cd/dqEt9uRtAXkhjwecjBHerGs2+&#10;n69pjW8lrb3ghCu8kEhWVFz0yeo7cVPD4f0+z0aCe2iSS0huzPb7my8cRA8xSevHP5UJJq5UacWr&#10;tkcdxcx6vDbTaZeJcKfMuZYSAqjvx3x6iuj0s6TqWnTTuVukkVkuIWj++69WX36Vg+GxqmteImup&#10;r+yvLG2umiUlHEkkXYt6jHeo4XbSEbVtLIgtBdSC6EuWCuhGdvoCO1Vy2WhpFSVvM1YdTgGty6pJ&#10;HFJNNGreWxBUogwMEcA4HT1rp/sukzw/aLORJbO4iEkTRtuznqvHeuC8VeH9SWwj1Hw7ueGScTG1&#10;VM5ik++q/QkkfXFcz4DlvND1HVWjjuZbOO8WOJHUo43fxFe2PWqim05FToVE/I7bxRY3WoavFLpt&#10;5axzWVzGYPJOx/IPEit610viiV18NywQyyF5flh2S7dxzwMetZ1po1zcTQ3Rkt22kPIqZ/e99px3&#10;x3q9rmntN4ZzbSS27wypLbgqHznqp9q0jLWxmoPk5WYBa91Hw4bq90tp9SjcBUlQrcKgP3gR1Hse&#10;tX70wHVLaaPSQjakPKm/ekRr9F/hP1rR/s/UrO9N6l3J5MoVniBBEbEckHrg+nSrC3Vva/Z2mAEc&#10;qN58pwUUE8EfSrk0GkSJENlpE0VzDJcQwsGQFSSV6DGOuOnFecav8O5tVuLnXtJ1H7NGshZkdGQx&#10;DqCPqa7nX4bi9k08Q3itD5z/AGhYm3KFxkN9DVeHVbbw7cMNfWSzEilfPPzwupPAYDkfWlCq4slT&#10;s3JnF3WnXsGq6Z5l9aRXc8IXKqy5deSGJ4JIPUcda2PFfhv+2rax+2LG8NpEQY0IHmszdARz7Vs3&#10;76HqMdtNLdmaG3Ae2aNAoUZ6jPUe1XNVurCK0tZnhEbOMxukZGQpzkY45xSlUu7oOeLVz548W+H7&#10;/VPG914U8P2LbLNCWt5XJ8tSgLMPUiu48GeEbHVPhlc+HNebLRNvsL1EG3/aUE9fetvxBDY3mqv4&#10;s8PSpba0Yj5/l53kA45Hr/OuBtdSn1bV30FdQWylUkrMxIQuPmwRnHPT8a19vOUVGHQI1eWPLFan&#10;aeHPC/hTwpqcS28+ore/ZwyTuFMTeo29f51Q8aaaGvNLOj7LKC+LW9xtPyEnkMR6muTvLi8uJrNJ&#10;FluJbW4P2lN5wq/7A6lSK7LUfEF3a266LDaxv59k8lnKVLLIR82w7h1xx61nJT5uZjUpz96epY0L&#10;TdV0nUre1j12PWIprNwbWRWVyV++ueoPTBqp4R8TaJqOuz6BPHNbqMeULh90kbqeQH7j2rzm8+IV&#10;zbzaN4ksVe3KI6EOd2yUcOp9QQelcMNVu4dQkmVR5puDOp5Dxkknhq7VR5o3MeaTntY+oG0iSwlE&#10;0WrEW0pYOXwZA/VQWH8PauN8VeGtE8SaXdS2UkNrqoG+NZXO4Sr/AA/RqzfAfjSS70a9sri8Q3ck&#10;sZSOZOX45wax/Ce/TfFPm62ClrMSwHUkMentiohSkm2bKMuawvh3wDrFx4iSbTLbz44ot9wlwTHt&#10;cD5lBHoeh71i+ObPUrPXxPcCZre5AdHUlVyOGGe5GOle52+pLo15fm38+3KWqSMz/NgE8yA9xis3&#10;xR4ztW0w6Zd2tvqaK3mQTsiBWzyQMf1rZYi3QcqsLpNHE/DXQ7mPV7bxFqWmz6pos+6OVoCBIjY9&#10;B93HX3rvLf4f6Jp15e6tp8g1JZ9rRx3duWmgOch42B6j6Y7VuG5isNFh1LTdLl0VpIY/OES/u5kI&#10;wTx8p9c8Vyvh6STS/FBg1YTQyNG6tc+cpWRTyjqM4xngj61hUxE3qjSVdc3LDSx0t7GizM98JYAJ&#10;FaO8RdsTMVxhh05zVkadcW8On3NvabvsSlPOT5hsb76Y9D1qOWWS40k2k01tbSzyFUL5MZHVSPc1&#10;Qimi0nUmhhuJn2xKTG0gZdx+8pH8q573Ri52erJ/Feg32oWCzaFdFCoOxVOHjb1HcD2NZiQ6tp8N&#10;nb3UbXITE7Suu0RjoQx9M/0rpIbmz1CBZ4WKXRUgNEDux7qOtUzeW90vnWk0M0gGCjZAdcYYYPT3&#10;FRZNEqSR5/4svorGLVLi1naFJRyqSB9sh6fKeGRunHSvKbDxpeR3oS5j3qhBWMsdv0AzXvWn/Ybm&#10;wVdM8ORLEbgLvnO9N5yCuD0zXGfETwTpWgeD7q8bSY4767vVNsuN4ibdyAew9RXRShDZrUFRg/el&#10;scT4atriQ3mvyxusAm+T587WPTPpXrPhmG4vdCNnqUEk3mwsSobJC565FZWl2GrLGljdW1jFp11b&#10;jy/swGVYDcQ3vx3q7p+rf8I/qltHb295ch8M/Qxk/wBxiOVyK56z5nZG3uR0sdFp63t3oUFosWEt&#10;pB5IaQM7Jnkc85xWfqrSapYx6dLHPbXenyM8dyQ53Jn7uB1FSG4ht7gXOmzxW8DSGdEXOAB1XnvX&#10;R2epDxBp8bafaq2I3YmAhJo3HVctwcda5b8uppD95ozlJV0fU4LfVvMnjuLBttwHRkVTnAYeo965&#10;vXbfWrPx/bWPiXT7tNDuUzAzDKOG6FXHTkD6V6Dqt5at4d06+nFtHLcyPZ3hG0SSDOBvUcZHqK52&#10;w0fWLdrnRnurtFtctazTRb48nlWD84HYitFLRmsad6mi2KPiHUNStdOa1jtZ4Yv3ckMzjB278cMO&#10;DitXwjqP2K6jVEN4JZCxjT52bHXDdj7EVpWst5Jff2VqUEd9ZOhkRTKfLUgZIGOmT6Vgjwrpen+O&#10;ItUttRa1W9VsLMST5m37uV/zxWUHdWY3T5XzHXeJYvDfiO+tzeW/2VWDBNqrC6MehbHHB71hHw5c&#10;XDvGkjHZAYlW5QtG56bt3OMj86wb7SJZMX66wupRDduwCDE4PQnHI96k03xJdf2pBZWN5KsiQHzI&#10;ZRuTcP8Ad6cVtFStocsqj+FlvRNK1W1hmt1tRaJCQymCMsA31HTPXmr97bzaldWkMV3N9rCFklDg&#10;ZI65HQj2qvp3jKex142bST2sVzGd7qodW9snj+tdDo9wkKCOCKLyNhMM6rkqe4b05rSV1q0K/NbQ&#10;8fu9aWTUhaRyMIycy4b+Z/pW5q0sFrYrJJsQ8Fd7btw7H2rzbQdB1L7eiXVvIkGcsuCGb098V6tr&#10;+j79Dinmk2kRgbAeAfStOWELJM6NXV1PPdbSwRhqn20JP99QnJB7E1zdtfyahf8A2gTyxQo3XJG8&#10;+p9qfqkM5uJ4FjLR5O0j1qtpnk2MJE3zMTnb2zVycbaamE59tzvLDVY/s8k2nxyztCg8yVExGp9M&#10;nrUtlr1hdygzvFaz/eeEtkn3HrXB6h4mvY1bS7GaSSBuSkb/ALsMfbvUmn6QV0+S+mk2yINzBTuL&#10;Meg/2RWlKj7uugot/M7pby+uL7z7d5bexi6yyfL164HXNaaa14dtbSeOSzaKKUbY5Zl3STPnk596&#10;5nwLdw685sdSnSCdP4icLJ6D64qfX9Hmm8SW9nD5hiTHlGYZwRz8vYVD5U+Vm1OXNdx0aOkhspYo&#10;zc2Y2q+0mV06Y7Ln9a1YL2eNxcXUaGKE5R3Gd/uBSwiOC5gbUJ1aJVwyFsjp3x0rJ8Saxboj3BkS&#10;JRxEqsCB6YWstwc7LXc7C3F4b4XV7ZqImXKqBtIJ7k+ntVbxBZ2epQNbyPHG7Dcit1P0rkI9V1fU&#10;4op76+NjbomYzvBllx7dvxrS0PfHcNcNHJL9o+QXErZx7DP9KhuUXoXTlKK5rmj4Z03TdHQWdnaM&#10;4lYtJk8bvUn+lN8S6fc3DLKP3QU8gcCrFo0NrAW80SNuJL5zlvp2q/PK08Mcs3G8Zxnoalzk3cvm&#10;TucxdadbrDGJ5ixA3YTPP+9RpH768Ei3EYijAVIQcp9cV1dvp9i2kyz3JdZiSI2JG0j+lcdNdw6d&#10;Oba2s2nAO5pycn/dBreEnaxnJpw0Nq4XVboKYLMeWmdnlLlnHf6Vu6LJCqp9qt281sqVJxkfTvXG&#10;2fiya1cwGN1tj0jU/N9Ca6SOS8uGDS/Z7aPAYEsd+fT61Ur7M43LW1rG1cyRCD7TOyNhD5aScsce&#10;g65ry4atcXPiC5t/sJ8gJtU7cbc/413N3Hcx3m6zgOZsDcBlsHrirbaVZxwvPZ28cko5YyHO0jvk&#10;VdOdtzofLazOT8OafqNxrZBhaSKI5ZDlSf8AZA9a3dPtNdv9aaSaA2enxyATKE5xnpn3pJPEEluL&#10;lbW3YXKAHeeE+pxyTWXpfjQ22rrb3Jub1yciGFTguegFVNq2xjU2dkdN8T9UtIYj5SRRBE28Lt2j&#10;txWHoFlcpo8M9zZsgI3Rpk7iD0JHaszxpaeINe1Nr9bPyYEZdkUh7Dnn1rX8Evrd1qUt1r10ltbR&#10;AKEUYOPSsasHozWpCfLFpaF23s9S1i4WbUVP2a3+WK3Vdq/XHeuqtotPsNPIuJIlY8u4OQg/uj3p&#10;bbxIYQ5tbDMK/KC4AZz6D0+tZUdlDrFw0+suYoyf3dtGeSfx6004xWorc3kSap4kme3eHRbaFoYl&#10;VROVwgJ7n1NUrnUriK28u8driUqA0jpgr9AKv3Gg2+9YlDtG2NkUcmFHpkd8VcudOt4/Lll2s8XO&#10;BzUyror2KuncxtH0m/nka+ZndHJEKEnGPWra6ftuvsl3eRyoBlkgjyF+lbemz2zslpCxGfm46Hn1&#10;onsbCLUZbgBi5PUHke1Z+3sylC/keaeK/B8j3Dvp2beI5Zzn5j6LVHQfD40mzZr65UXMrHHdlHtX&#10;rUmirtS+uXkBHMMR6H3rh9W0iVteNzdyFIxkooXJY10rEc8bM1lS5o3Ry+patZ6bay20FlIEjJPA&#10;P75j/ePaoNQ1bWrzRMyPJEjL/rASBsA+6D3rZ16K3lJt/s8nmuPlVUO4j0x2FUb+11TUtFFo9u4+&#10;ypsTJHyj0rSMoqyZiqLbWhxsOu+d9k0TzYxubZ57D1/vGtix0W00zLecZLqRwJTAnmMoB5HJ4zXn&#10;+uaTrFrPI6pLHH3ZRiuj8CjUvsDXF3HcmzQ7VkKEfP6ZPWt6kbRvFmNShVpvbQ7vWNJ/tnR1kZjB&#10;CmTIGUqXH9B9KqaZaz20MUMNpdRNECPMcfLs9QD1PpTfD3ijU21+2m1u684RqyxZiyq8YGQOv1Nd&#10;JHI+qxMRcviZsMxXpjriuZt7McbtckkZVj4qg+1Lp8NvLGiHDySPkufUn+lOTxRBYa3KtnB56n5f&#10;tQUK3PZR1A96ytO8Jfb/ABDexvcSW9tAP3W7lpG9/QVf034e66+pL9kIkBJDO7gKv403Tj3Ljh0r&#10;+8dDb3Udxia8Z5X6x28fVx/gPetObXL2NBNZ6XFBa4wAXDyH3PpWroOhWumwSwazeWxmPCBG9qq6&#10;ro15DZt/ZvyoAfnYcKKzjFLQzjGPw31MWb4kQ6fcCLyVu5XO1xINiKfUmp08e6eu6d2COv8ArTEx&#10;2sT6Z5I/KsbQ/h+z2ButS1O482Scs1tgYVf7xPrWd4m8IrMpFhHkI2A2M8fTuT+VbKnDa5MsOm9J&#10;HX23jC8kjbT57ExvIwkTEgBKH7rN6CtW486C1L29vCznDSXLHJZj2HoB2rzS/aPQdJWz1+KS3ncf&#10;uyHBZ1HQnHIrpvDesJNoNtcbL2comAjPhAnr7VDpNExTg7WL7+I7W3uI0Wza9uXO1xnjP9RWrPqz&#10;3du6raGNE6RL95vb6Vn+HNEXULv7fbxGBCMoqLx7kn0rZvb7UtPjFnZ2SKhG2STaP3n0zSasaezS&#10;ehw1z4sNnfxf2xZrLaopVVxhUfPG4+ntTvEevWeo6Gb+wmOI+JQ4xHnsAvcVt61ocOq20cV9iHnI&#10;+XIH/wBeuUv/AAW0MO3Ty95Gp/eyzH93Ah/ug9TWseWSL9krqSdvIy9JuNLawzd6q73soO21THH1&#10;PQV1HhfT7O00yWaZUXzseXDH8pRRyWd/euC8W26eEU+1bLO4uZUIUhflQEcH3NcV4Y8STrevawrI&#10;4uXBl5JC88t6D61Ti3qjGrzQ1TPoSDxjLNqEFjabFswfLDom4E+oz1xUHjnUI1hmtZPMaScfvWUb&#10;Qf8Aex/KuKuvGmk6ZpslrpMD3N0MBpgwEYP16n6Vr+EdWn8WarFo9vdWUCRxLNcXMnyRqf7gzyax&#10;cXczhUs79BbbXtS0LU4Zo7eCKMQhTJJCGJGOqj1qKW7vtYnZIbi7tbS5cDfISXmftxXb6ra+HLaS&#10;0tLq5DvI/LoOMii8m021u2ZBHcW8K5+0OQgz7D0qny9jW9Naol0/w5NpsNt5VwixKuJpiwZsY5zm&#10;prhNPur+KG3d/JK854MjD+Eeg96w4RHNbx6lLNmGQk7VbOFz+QqLVfHXh/R0Dw2KTTqf3W05/M+l&#10;Yp3eg3Udjsdbl022nSEXDxoY1BhEpA4HQ+tZ0Wp6dJeyZnG/aNrKeAMflXmWu+MG1q2N8NkJJMYV&#10;fvOfYVkeHr7Vpr12aOScIoMKKPlJ9SegFJxkxWlNXR7la3k15pskOmwrIzfKWD7yeeuKq+LY9I+x&#10;Np7SWVvcQR7rmWdv9Ue31b2rifDdze3GqR293ew2vmNjKngc9sV6c66bb2Bs77SmmjZC3nKu0O39&#10;5j3q6UuV6jpycZe8eTaD423EaPZafcXM7zEG8ZtrMOgwO2K6DxFqT+HnNrqWq/bbjyyMHlos+o9a&#10;dpTWltq13DZwRQx7hnCAiPnIyT3p+pWGl22oi9uBDcPOSHlJLeWT/EfU1U5wci3GnzO7ONt5dYvL&#10;WY2sKmNhkSNFllH41zj3fiWzuZfs0ywmQ7WaNcu/t7CvXItQ8O6XeS2EV1DOXCrMQC28+uT0+lQW&#10;Een/ANsM8tvGtoHz0xk9wPwqlVS0aBSp2d0cb4X1rxFc3cdi90YbeMlnLr989+TXYar4jsbfT4bG&#10;6bzGZv4xhMd8VDr2jx6xdXEsRW2jH+rRR1HbpXM3Phu0s70i9vHcNHkKjZYH6VnyRk7oXso3vB2O&#10;hlXTNYmDWawTIpP7sp8pYjjP07CovDct9Yan9jDvLtJ3xkE856+1Jpq2Gk2dxcRSESxgMkfQ49T6&#10;VHeeL7ex0sfZWjkumHzuq/fzz+dXyPlG56cr1PQTe2kdsGlLKSCHAHGKwLbUIL6SaEKEkU4TnBrD&#10;8GeKor29eG6Jnn8s7IyMkN2B9q2LHRX/ALYk1W5jURxH5l78+g9alKSVmZRjo7sgsLOS4u7mfU5m&#10;jXHzOwyT7D0o1gaxDHFJazyKqIBErN94etaGqTDV4pYdOh2Qqu1lPQn1zVLwxE9tOLW8u/NUfMql&#10;stx1qTR97aDE0+/ktjcvcxRSS7VKNznP8qpauZLFJIdVeNTCMBiPvLn9cV2iRafqj+SAwUMGZG4J&#10;HY1X8QeG/wC2LbUZbhQ8Pk+XHgfcYHr9McUQtsXGUZabHMaUbu+SM2rL5K4Y5bAxU1lHc3WrXnnS&#10;xGNEaVi5xgdh/WkXw5dWlqklqxW3iRUbLcE9+Kz/ABRY6pYIt3FGtzbPuRgqnLsaXIkxKlK+h0sC&#10;6eLJfLIKsBuzwCB/OsHWPDGj6vqixvIqxkDzJl4/Wq+mT6i9ncG+lS285QNz/wDLNQOwHSrFlJbw&#10;RRG3bfE5G7ef4fX8aSlKL0Fzzp7sZfeE9KjM2n2sh2qQEbdyU9fxrnNH8F3Wq+JptMtlENqVdgSM&#10;529ifzrpdY1KPTb43zRExH/VMOhNJZ+PJvIElvCYElLRs8agvg/41rGpO9yoVpX1Vzp4/C+g6Lpj&#10;LdMPNaMReYBnd7A9q5PxL8P9K8T3iXmlRpaWoXCoOgx6+9Xptaum08C8wyRAlUIILZ6E+9Zdv4wj&#10;sbkxFWQA/PjgA9xS9vNPQl4irF3Oy8H/AA7t9DZ768EN5O0YVXds7PoK1NYFjp8JhMKlZH3IQOR7&#10;VwM3xJu5kQ28CmBWKZkyNzY4/Gup0TVJNS0cX3mRutv1wc8+lZVsRJ7iVepN+9oS2ljI0iNGbUWY&#10;yFV0wfp9axpYV8P6q95pt+oluiQ8AjypX19j9K6OHSpGWDVZVVGZTKsWfl59az79bbUJn8zEIhwW&#10;ZVzgegq4VHY2craPYhmjuIL6zuo4be9vLpSSXQv5K9AT/QU+58O2t5ZubjEEm4bTjlz6j6Vf0HVL&#10;OG9ZoY5GESjDN3JHHHpVbVddOp6jKsMJIhQhpFHyj2FElpcFW+zFFnU7eW10mOztna9Ai8sIsYUD&#10;3x3PvWbDZ6hpM8F7PA5d4yu1RnacYA+tP0rX7x7zbDa7wGBBXoF9x3rclvo7mwdmmNpJvyCOSvvi&#10;oUujM5Tf2kY+0h4maXZIFxJGD8zE+3aoruNZLgEtLLBnHTPSp/7OWK2e6O/z5Fwjr1J7fhT9Bs32&#10;xi4mJEY2TDPCA9zUMnltrcjtbGxuLbffTFYMg7FPOM8An+lXL2xsZCIbFAgVd8pkPCgdF+prJ1LT&#10;Zk1T7bZs0yr92JTy39BUdpa32tarFMZjaWe7Druz93oGP1ppWRVp9HobqxRyomneWDK5DsUOAvHG&#10;T6VnR20ltPJEZEEKPtYg8v8A/W61u6vNLplpa2sdqq3MsTFpQvJGeOPSuRg0nU/3kc0kxFwxcuuW&#10;zzkhSOKTYKDexp39rpt2wWNmQFjuDN8oTtU1lewTWVlCkzxx+e8Eci4DMo75/rWfDdQTXqQNCpij&#10;wWDDG49s1clgs44EkjjUuqkmT+GBSc8e5paia7lzVzaxvBa2kXzSEYmGd0oz82T6e9RzXljo9szQ&#10;Rxtsdt5I3D2ANZ19qH2mygEMgeRQyxhR9w/4Vq6XF/aemR2MxVpYAdzPHwxx0AHf3ovcSd9xlvf3&#10;WqzW9ykrB7jkr1KgdKtX3hrSbqNNJmRkjf8Ae3axvhJQOdrDuOmT71DZaVfaXdG8t5o4lXIiycsD&#10;7D1qG8u5raBpFjdpmkxLMVz1/gX+tVGbgWrw+E8g+MPwrS3s59cspYzExZ5II4ziJewFeU+GPB3i&#10;HWHl07T7e5KsplkVPunZ3PuM19lW62M2myQXcjT3ExTEG04Xn7x7ED09a5uLSLbQ9duL7S9zxndH&#10;cIhCZJHUZ7+9dscV7up0RqQmvfWp866X4XvdL19NOuYZI5QQZUC7jnGRnFfQfwVsraLRbnS4dKC3&#10;kl6JzfXIVgwVOme2OuKzdO0HRfC/iOXWdXvRfTTJ5uHyPL4+7j8ua7jS459N0Iaho8SGaeNpED4A&#10;Un+IZ6Dmm6yexUpxtaJx/jXw3NZ6HPdaa8X9rreIbdlGSQ2SZMnuK6X4XXaW1hBNNa3P2m4jeNzc&#10;ykiR1ycEHtmobi3u4bP7VqE6S3EcfmSzo+9HPfAHSqU0N5q0SX8Zu0ayb7Qku77qdMEd+e/pUObZ&#10;zyi5KzO/MN3cRQ3F4IvKmtjHIqgbVY55A/u1iHw/aR6Yb2SzRkt7crIUH+tx/AB0J7iprW9vZZra&#10;GR3kEkCkSMuFHsKsaeWubiONJEaLn5Wb/Vg8cj1pRqsUG46HnviO0ltpru906RrN43VYbfyhI7qN&#10;uX3duTjHtVu28Q6hpuj6rbNNBJeS5JRk3HeO5J6euK2vElo0mpy+RrRstOlIiAjQBpmXnccjoPQU&#10;+fw9ptvpEt3GYbrVZodkDHgEseS34V2xqJrUJwjuybwP4gk/swDUL2S4kuCo8uEZZmboMdh6ntVn&#10;xjp6+IvDV9o1jCsl2zDYV5fAP6VwPgi4jGvXVjeakoezYoxT5d7dlyewFem+GdSsbdbv7GwsLZm/&#10;eTH/AFk3Hbvg+tJVFFmakqcr3PDNP0Wbwvo4068tFkla8lWeMNkROMYHH3jirer+CxYxHVxNDa6j&#10;LEZEWHkImDtx7n07Vq+L7d4/FE89vDayac0onuDvwqL/AHB/M96wv+Ettr7VxZW9rIcsVQeWSUUd&#10;APUn+VJ3bujpdWT1itzzDwbb+HpL+6i1a2vYroKzQyK24Bu+4ep9e1eo20eizz6RNprsYLSQ+ZdO&#10;qkwEDj5e5J4zXPnQX/4T61sEhRIrmQt+9GFDnn5j3Fd9rXgYeG7S6vbaY3kqD5UI2Imecn29vpVN&#10;pdSpKUVe9hdI8B6TJrdlf/aRc28TvKXaXcME52n0ya9Pnit2s0muFgQFmaI5ydo6AegrxrS9et7X&#10;wnPZWj3p1u9uFiKMAyJETzjHQ54Hfmuxh8SRwxPoslsbS9tuZd/IGF5BY9TjtXNOtI461SclbojX&#10;1SP7V5dwLhnZMcRORuGcBc+1XLkXulWLS2EcckicxPIu6Qqep/OuSW+voPLeS1WG2nXfGyk8g9H9&#10;hXbab4mt4NFS7ktLeS3x5ckxXc7H2HelDEu+pKbS1QmiX1014ILtfOvpYBI8jMERW9Megrzv4z6l&#10;BBot01zKDcbTDGy/cJb0r0aybTJ9Sub5bWNXuFDYb+BAPlAHrXjnxL8GX+o6ktlpbmWMkzMGl3bH&#10;J5J9PYVq2ps1hT53aJ5vb3eqtHb3s1wskM26FELfKu3jJx0Ga73UfGkWj+F4rSXT7a9Nwm55fN8t&#10;ZHAwORzhT19aq6L8MdU1bU5NHtWlt7W0iBkkmXBBxkgH0J71dufhDPMbI3TLbQx2rB1D7y0megHq&#10;RVNRjuzoeE80jY8M+M/FWteDrbS44YFtYjxK0I4z3A71jeKp9e0GPT9QkezQpOVDOMmUdTlT0rpv&#10;C9yNJ0aK00+1We5tpPLdJDwi9P8A6+ay/wBovR9Qu7eyuIFZ4oLbzJWC/ID1xmsZPmdiJRhF2ijL&#10;ufFniL+1pbuXSbPfcRZRISA6LjkjHUY9afp7R32gHWDr1tHZPL5ZtY7oC4Bz1Kg5KivJfDWtXekw&#10;ay1pOqXV/Z/ZQ56xqx+baexI4qfwhc+H9Ju7S48RaXeXFjtKhrOREmLdMbn+UL+tJ00c2iZ77ot4&#10;01nEWgjjtLabbNLGdykD7uCPbnFd7H4pihvPJ+0NdRbMR+YeWX0HoK8C0zxs0TTw+B1azsIIvOnL&#10;TCZlIO3k4C96v6hrg0+HRtWvJLlbaaBmJ2ZLyjqp9BmudxaehTlzLTY95hngmaORvktophLAEG0F&#10;sjdn2xxWJdabBfQXdraWcVwzXJa2MZ6R5Ld/QmvB2+IWraxdS26tMtuvEUCNhAOmf/r17D4TjudP&#10;1yO2/tGGWCyigmaJZdzcgEsPUc4q5Kf2ggp9dCnpGrj+0dStbCO5HkEQyRk8NMRjag7Ywa6K/j0m&#10;x017iJbiHVHiWUvIfLjJ6Y/2zxVPVNKSz8WalNaQtEbqY34dvlDOe3tj0qPxHeQ61pltut5bhoU8&#10;pIyduMNncp+vr1rmlJQehq4X+E5K+vPFul2Vgvh7UYJDcXDq8XkjEbkluT3OPWvI9e8ZalP4uurq&#10;4AiuJWMBTbj5unb3r1Pxn9u8OpHNMxksp9QTG1eVPHBPvzzXI2Ph/SNR8R3yatatBFqMrXMFwg3G&#10;3+Ybfqc9q1pygleRnHDxlP3kP8F6so8Jahb6tcXGw3qq0eM5cdjjpuxivR7PVdPj0i6WOJ4/MKx7&#10;dxYcEfy9a4rU/CTWeq30NrdQPG0qalKB3MXPT3Gas+G7z+1PBFtqUUIke/1GaGUqDmEZyDjtwKwn&#10;PXQ6lQS+F6Hsou1/s2C5uGR4YmR9zcsh6E1yfxg0aeSHT5rWzeQC7inITPzDcOfyJroZ7UzeAnjW&#10;2LSRx7ljBwZCOvPrxVDxXrN1H4c0qS3SUTTwqhIBygA5JHrXL7RmyhyvQuMLmxkttO05VgeWVeSc&#10;DJHJPtjJp2u3008X2CSNpo5SFaTGBs6HFQ61qiQ6jaWcjF55EDKW5ABHU+lSXKLqVrYSTbrd0uBg&#10;RsDjHTkcYNZSqbMz5byd0Z0fkXV9aafaq7R6eSQjkHjsC3WoIvErR2sEF3Yzl7q5eB4GXLxgH5cj&#10;uOOBVq8sYNMvjqkK7o7hx5xCZDZ4yT61pwafYTJBJJ5gvrZzc2zenuT34rohUVjD2WtjI1XWYIIU&#10;u384R2+ox20rIo+XIyCfTuKral4isZfEcfhi5uNqSyiS2uBgFyW+Ue+Kp+KYLv8Ata/uPtyW9lPb&#10;htgG9d3oePvE96y/EmlwzaJZXEPkSatZzIsZQndJAR8w9dwOKtxSOaaXNuX28XLpfjJ7PVd7yM/l&#10;FGOQhBwMr2z61a0vV7O0mN1p8pjnaYxXEFw+CUDZ+U9q5HSvEWoax4qYeJbSG3WazkDXIt8tMY/u&#10;szHr0xkVPNNoGu+EZNQ0qKSHUQGDiRsFMHHUdQ3WiUFEnZWPRdD8Uafq8zLAzw3MrGG3eQ/K5U9v&#10;f0q1d61p8169pOzxXYPlvFnqT1wOxrzK2juoLzSAt1DbRWkQeHyzuJlwDub/AGetei6hpMN1eNqa&#10;iJ9VZFZ3Q4G3HDD2z1qb3W5tCleN7mI+gxx3UsIuD5c7GRHwGZQvAQ+2a07uw8zw15Jtlhm8tTsU&#10;5M204IrN0U3Gn3c8V4xIdiS7nlST0B+uK2bNrjVIroOs8c0O9AEONnHyv6YNObuOUWo2KHhvTc6s&#10;twZIpbpkxJCqZV4ehDH19PepfEHh+zjuDdWbFJTLtSQyZVexVl/h471b0owLHby2mpPNK8bQ3MbJ&#10;tLEDIye/NaNtaaXdy2lxMrW32uLyZSULoXXoT6Gsnc3p6pHPeH/N8O38XlxGSJnfayz4G09iTxmt&#10;rXtLi8QaRfWckjxNdfOoYYJb144z71dl0GN9OltZIIZ0ibaombIYe4HI+tUVSPStej8q4aOC4Cw+&#10;QzZUHtj0qr6BKNpF7wDO01vb6bdZLW0GBK3yuCpxgjv2p04X+0Hkmt2S4m3RSYUbW54JHfirdvHD&#10;5sry3CQAOQHY/wAeOBntmrj5ktLZp5TDcb9qMo+YOOg/KnH3TSWpxupNqHh24s7i1YyW8gaKVkJG&#10;ExkE49M1e129v/8AhGJJLKEy3YjRiN5+aPdgtnvwa25INF1WwkuIS0irIVKMpGxgeeD05qDUrVb+&#10;0uI9OvFjuYomijkBwVPBwexGa2SXQwlCNjE02/ktZILW4m27YmdcuCJEIz1PcUy2aS7t7FbdbWRc&#10;SpEEJCyN12t7+1cz4z0HUrvQAtvMVuLSJiVhcDk9ih9D6Uvw+0ddK0WGKYs1637x5xNvjEo7bP4T&#10;7inJLe5j7J81yeTVNvmNYwTrcW8oLbF+5zhhj09qyfETx69q0V48kt7ZLGUliddoUHvkdee1dXql&#10;0NNu9XngWNPtKo2Sm4/Nw/tjk1ka+/hXRreC3fzmunO6JlQmKQ9dpHZqiLVyJqnHU4Xwn4iePWZd&#10;F1OF5bOL7hThgmT8wHQ49K6PV9evrS3ltdOvFv8ATIkLIYwXeEn1z0B9PWs+21rwrqV3c/ZtLto2&#10;iJWczjLFfUHjHNZWrwyaT5GseF5JbUx/uruJm8xWjbkHHpnGaq8WyfcaRe8+3v4rfUtPgt4rsIPt&#10;KxqFdDnBOO/vXJePte0e31ext9PsbX+0JCRcOkXIYHGRmtnXNQ0vS7l7mO7ml1O7gDPHtwqZ/iB6&#10;HnqK841e0tT4nub1b4LLZ26k+Y2d0h54NXRiucnku99Df8Frc2msX3i+K7iaHSpA08DPhnQ8fKPb&#10;0rrn8eWeu6ReRzQbrixf7VZSR4y0YIz+IBwfWvD/AO1dSs4bu2gunSO5GJgOQ4zmk8J+IZPD3iJN&#10;QaJLiMqY5on6Mh6/jXfUotxua05Xkl0Ox8VaXFdXmv2ZaKGGRU1K08tfl8vHzEAex5rg/Ot9KuYL&#10;zStVjnZGDASW7Lg9xhuDXq+oXNlaw6ZrsQk/s2NjZuCM/wCjS/dGfY5H4Vy2g+Al8S63qml2l9bW&#10;91ZEuqzttEkfYj8CKrD1Lx940lRfNoWvBmo2o8V2f2m4j3XjrJtWPC7j2Pp+FekeMtGj1OXVLDRr&#10;VHu7Mfa/nfLeWvLY/vD29q8tm0bWPDPiez0PWJjH5MqNCD80YVjwwPpmvVr66vPDnjfw/wCMLyT7&#10;PYrP9nmuYlDxbXGGDKORwfyNFR++mi5R9xGf4Q8ZeG9dtZdL8VLf2sxtVt7a7jfcBk4Ksv8AKpbX&#10;4di1ZtVW4hls9Pw7qWJEwB5yD0OOaj8QeELY6prXijRbYwfZLpZ7Zo5crJ6kL3XP5V21jrmn3Ev9&#10;nTW9zp95exxSq1xh45JNvJC9x2rkq1OX4SE4r3upxc7awni6SPTVcRbENpbrlkkUk4x2YVD/AGbd&#10;65JqkV8H0/VrS58yaNowy7Sv8IzkA9a9J1ywa4uLSbMMZsodpcNja7HOCo7ZHBHTNed/FzTpJHtt&#10;Qt4nttQmUi4eJ8KRjjpURlzaIwnyxs1uaWg3tlDoM9ja3s2rDywfIuI9kkLq38JB5Ga4nxZ4iurP&#10;xE0jQPbXciKHQjALZxhuenvV74SaTqGp2V7qkcvk28cTRJIj/NHIpyCfQcc1ifEnV9VOpWTalp+m&#10;TzSQfLdQNu8wfXoT3pqFptFVqUlKLlrc7ya5k0GxtrxpJbSWIoGhj+YAE8gNnkc5rT1rXIdE1qCS&#10;3me6sL5hMswIDByvPP8AOuO8IXi6p4YOi6nZzXVleBpGkilxLAy9iCDkVoX8+m6XpBtbGa5vLMEM&#10;9rLMMD1OCOf+A4rJ6aCnGK3NnS/GlmviLyreUTieIogCgbZgcjK9vr0rsPEGpsZm/wCEgh+3aXqA&#10;Ikmt4vmtZ8fJMFHUAgBq8SdrDUr6zXw3o9rbT3UhR1YsWT3Rj64/Cu+0PXrq1jOiCa9GoQREzpgb&#10;owBzkn27j8ack4tSQ4r3TTi0mSTRBqFvZGGHAae4WYvz0DAEZUVmTQxfb2ljaGS1OHi8z5SH7fN6&#10;ZH0rRh8Q6jDprvY2N7flCPPnlyAUJ6rjA47ilktYNS09IXRbrTbt2X7SD89rKT91vYn8KzbvqLmb&#10;kaUezzIXkge2F8gM9vLGNhkP8aMOKz7KG4jvtTSW2aexm6XEeFMUi9Cw/KsbxBqFnoemRWRHnrbS&#10;KsfmsQQwPOCarQ+JJorG/keSMxbldG4zKCRyD3wKz9nKew41Wpto7lLK38SaQLe5htkubZV+0IEw&#10;GK/xn1+tXU1jVvDIjvre7huNNiAiurcS58tR/EU/ixXK6TqMOowjW7ZzJJEPJlt8gh4yPbvU+j2K&#10;R3M0xkElpfKYEQsMtjow7Z56daxlFrc66bdzr9R8iY/abHyGK7Z4n7Mp64/DNczdWMOo6jLCw+zy&#10;JKtxFJt/iHp79j7Gt/RoWtLS0eXIFsxt3ymAUI+U4qXWrVPslxcQTxLJEAVTuw749ayUrSNpKyuc&#10;H42zptr/AGjb28wjiuAZvKU4If8Aix6ZqDR9C0iS2u9Us9UBvWlUz25j/fISvBT1BrtJ7jfpM9vM&#10;iCWWDzCvUBlPIAPUH0rP0+3sXmGoWE0NvqCqjSRqMNKucdTwCK6IVVsjBJK9zgLezsW1eO11PUNR&#10;lsL1WkzDEAyyqduCpOMfiDW54S1aBdfl0ixu7iGSJHIQLhgo/vL61akm8Nxa1c313Hcpf4MbRPIF&#10;YsT1A6HJ6/WtkeHNPuNYh8TW7GK+S1KyLHIF9vmHUn3rolNNGcakWkux4xbaolnMbWISXc8rAy3M&#10;jHk99v8A9eu28dXy2nhW1lSNj+7zy3JNeeyQ7bcTs8UaqeAW+Y/hW34yLR+FLWWRiA6DapOSfrUK&#10;zaRdNN1LnBtr3m3kaTRrErPiRl7L7D1qpeS/6W6RpEInIw8q/Nj29KpCzluALqIELnhu5+laetwz&#10;R2puGwCQAoA4Xjrmu6MYKWhEYpNpFHWoY7fVYo4WjRmAVVi4UDHTHrWgjCTSl/ezRsDjk4UjuT61&#10;yKKDKbie6YSdUGSWNaccT3ca+ZfbQyjq3GBXY42RHN72pseBtUs4NcLPC0yqDtbPQ+v1r17TtYtN&#10;QsZ57iHbPaEbJWOMjqPqa8cvrXTfD1rFFZ3hvLgrud1GEjJ5xnqaXwtrsn9qxWtyzJay5Dc9z05r&#10;lr0uf3kZ6qXNFnVaz4w8vWnjEckqOMFgMqD60W8Fm8a6nfhmLYIXPyg+mPSsPV/Nkty2n2OLfd80&#10;7Z59gaZo1/eXlpcQRIPNhwWXqAvalGF4m8lytPozudKvrO7v1uVS32KdoWR8KGxx9celXdV1pxLB&#10;CJR5cYBQKuB19K80ine4vIrI+VbEHLM7ce5P9K6vTotP+1TYZp4wg2Fzjn+9/wDWrOpRUdbkudnZ&#10;m9NqkNrdkcJu+Z3Y/LzXQ+Hdfsp7OWDc01w/zK5X5V4/U1j/ANmtc2MTxRQSBY8ZkTIU+v1rmta1&#10;O40TUbdUzJDAwOFUAk+lRFRnsaSpuylE7+UslszSSsXd8qM9vpVaFEW1ly7Nk5BYZPv+NZ93qdwy&#10;rdR2/wC9dQyA/dRfT609NSFvYhmbfdFC5yvC+nFZqMr6FO8kmjP8YzWWhwl4pEa4kUMGZwNprM8D&#10;61K14Zry6uZkkyeTuAwOMe+a57xUImzfXEgmuJTtjRjkr7n0+lU9BmutCvFeS5Xew4TIbyweuPQm&#10;u9Uvc1McRH3T6BtNZbUdFKuv2e4Q9QuWA/8A1UmqNDp2jPdahLNFb4DK7fKXI9ax/AmpW8kAi8wG&#10;WYFtx67h/wDWpnjfT7vVLNLiSae7iQkxwlvl3DuRXLTV5crFh0pqxy+o+Orp5Qlnp9vJHJ8sYbI/&#10;4EQOtdR4C8Ba5fSLr9xMIFVg4DfK7Hrke1YXhDSYbKZdR1jyAu48Be349q9Q8FeMrKS2lVY3fZIe&#10;QOo7ADsK6qi5fhQ5VYwfKXdfvrHT1hRbVmk4Z9mWbHcc1Fa6t4b1GZTdzxYIJ8teMHtnFYXxK1T+&#10;y9NlvoUaOabOM9dpHSvDvDWtStrl4kpLmePKDOPmFKFDnjc1rKUIKUWeyeJNe0m2uFSO6CoW+Vg3&#10;GKoaj46W3uYEt2EkmM4Qhgw+vrXjutma4kdWkYlc8Z7+lUfD95epqcCBfMSHLbSOAPWlLDaXOWsp&#10;v3rntdt4lv5ZjPHCYgzdMkgexJrsLXWl01VXVJhIZ0G1VGSa810+O/n0sT291G8YHLx8hj7GufvL&#10;nW5HDyM4jD4Vh/CBXF7G7Jgpct4s99t5I5LuGS1kjh80Ydj0UVchW2YyP9odUjbDyHJGfY15t4Su&#10;dQ1a0hWJo/MwRt8z5sDua7CKZntzatcZRQFK+/qa5+RqR008Q5LU2pbxbWISmOVockAMxPNPilju&#10;rcs2FODjK1z811O0MNlJK2wvkKw6e+afqbm0mi23WFUZbIwPoauO+prJ6JwZX1WSysbt3+9c7cGV&#10;mwauaPsaCQ/ZkbzVILu2Dk1yunQR3moahcTXEE0i4bc7fOq+ijvWza6lHAyuWAiiUk5PTHrWkrvY&#10;mVSSXMmamraTaalZwpPaWwcLtbbxnH8WKwrrwjo9rpxukjneNM4G8su7POBnA/KobPV7jxVft9g3&#10;RkNtPlj7qDq1WNWe806FlguI/Ifgk8nPrjtVwc9rh9Yqy0NzRvD2iavaWif2dFHJLwIc/MPc1tPp&#10;+iaPcpa2NitwsK8yHJw3fNecWN4kM8a/a2nuN48xgWXAPf2rornxC9zc2sMf7qN35VOd3uaTlOL1&#10;J9q/hkxniTW4bS6jaGNFYAn5U5Ynt7fU1Y0zXpI0ijupkjiIy0S9wff2rF+JhihsHjs0WaZlG5lP&#10;IHoT0FcH4b1TyHVtUleaRW2hgc+WOgHp+Naxi5R5jPEUrJSR6F4h+1ardvPptqwCjBnkbCxj1Get&#10;aPhrxFFbw3Ftffabp0QKlw+PJwOw965bV4L6dIV+1pNLKf8Aj3glIz/v49qxL/Vb6e+OjHyLUgE/&#10;uh8uQORmqitDJxckmjtG13Tbqdw93Mf3o+VOir6k9PwrTsUa8+1XUkyxwlRCjuM5z/dHr7151YKs&#10;Nt52CI0AJ6Z3V0NlqWo3EAWGILagbt7NgH8e1RZjd73Rp+JPBHhu50+M2022UL80k5yW9cgdK6HT&#10;JfD+k+G7WwlhM0ZT94VQDp7f1NcGdVjeQqciJeuCSCfX6UeKY7WODSEXUpo7e5k+cxKQIx1O49/f&#10;0rWMpy0K5qk7Js7Gfxrp2mWAtoSEiClvLjGM+nPpWRb+JrPUL1Lq8hnk342q5KoT2BP9BVC80/Sj&#10;DHatcRyoSWaSI5aT060WGi31zKht4We2Aba00mxYvXHfNS43erHCCa+LU7aW/srz/XrxkKhC4j3e&#10;vHYVi+OobvTbZ7uHUFGmvgM7jHmsB/D9Kj0Xz2vY4biNls4iFEhGFVif1+taXjCx0/VLAQXkhS1h&#10;+YyhiQ4z6nt7CtKceV6lwajLlmfMPxJbUNW1RY45JJ4zwir0xXNJpWr6WDI8U0Sv1GCM19e6daeD&#10;bLTzeW0FnLceX+4RYwfxx2+tZt3ZeGNZtpm1NR9o4VFRQFQnqPf610xxNOPu2NPa4eWjPAPh7bT6&#10;hfR2htWeabm2WQ7EyOp98V31loun6LraS6hrFuQ5/eAR559u/FbNh4K0i11zal40R8v93K3RB6KP&#10;/wBVclq/hnVbjVLhtJNzJGhKmcMRgDrg1PNGpL3WZezUrxg9De1bxfplnqcd7DCC8DgKsvIdPYHt&#10;WDq/iGbxTrfnATIm7cRGox+I7CtDTPhndTwxXrG5WMABri5XJOe49vet3R/CPiLTVW30y0T7Kzki&#10;UwgSP6/Me1DoxtowWG5dbkeuTSLpNlpUU6Q3JUEx5+//ALWPTHbrXO69odxMqWVrD5k0jAed0H4V&#10;6hongozXsd1cwSTzx/3Tjn2rrNb0NpNOgt9IihtLqJS09w4GSD/Co7/Ws6dkzWkoRsmfNs3hzUtL&#10;dJIFNy8J3y5+4vqufevQIdTh/s2NYNOgsIFjBZEY7345HNeh+GvBt1a25W68mQA8kp8xJ7+lLqXh&#10;Lw+iTySM6HOBIV5kb0FVOSlowmqbe9jzzwvczSeInutNsopYYCsio3O0YwfqK73VZr27tftt3cNC&#10;wU+XFnAVh6io7Hw2NOtgLRBJEzbpHL7Dk/w570uo6Pf3iNPeTKEY4CA/e9z61i4x6GThHm0ZxF3c&#10;veTmy0+3ZXkYmR2PBPfOO1XY9OvL0Na2bHhcTEnCj2BNb2kaVfWFpcRxzW843j5AvzA+x9K6vwxo&#10;bLG0mpv9lLjcYx/FijlV0waUdWcRp/gwWsk0N9IqbohLGxGSWHY+9XIfDulxxfNdFY/vO6uSQT3A&#10;PSu1vNN0+eynFtfBJ5ExI2N20Z7ehx2rj5fD8enurXczyWwOTHvIcnsauVmtB8zavFlmw/sfTNOu&#10;JbRnu5pGIO5uVAHWsyz011vodUa1LTFN0cbLk49frVqxezuZVa0hZByCFXJcjt71tPePZ2sWoebb&#10;QFHwUlfDgfTtWMXqZqXKYureHZdYtBbpapZyyjc7sclqzLfwDLD5kd8I52j6EcKq+v1robTVLabU&#10;N7XAU5yzkkgj2puralapHJsumZ5Wwfm4Huaft2tCo13tYo+GPCcWmQXF/tjLFTsbv+FOluftVncy&#10;PcPEyYYRj/loemParU5vri3ji01R+7X5pWfhvoKzGjsLG18/VbxVcncVQ5Ge5/8ArUSnclvm96TL&#10;Gl66rxi0NmLGFiELNzuNamnaXpCaxHczOwcIfLPRST6muU1fWNPS0xYqJgxH3vvflVO78QS2ksU1&#10;9IluFKssMh4PHGRQ79DNya+E39VeXT9RY207ANw0oXO4+ntVqO/xBHp8moBZpuCg+bavU5P0rmx4&#10;2hvJPtT2sUsG/aiMNodvp6VetZre+uvOjWCO8XoqoPlX+tZzkHtIy9TfuNZsPs13B5TCNXAMZ4AH&#10;YZ96kbV7ZLCVYY4YiqbgHGdpPcf41ieVHNeqsturTTnLSluNw6cdOlXNLKTTfYfsMbK7gPIRk4/w&#10;pJlxi77mIY5Lh9rETx3H3iq5KjPOKy9Y0SSXVRbx3cUFoCuUDnP0OP4sV1Gtadc2Tn+zrxLUCQ54&#10;42fj3zVfS7SG8H2FF3XTs0kjbs7/AHPp/WtVoaN23I/FXh1dQ02PTtPuI7gRoCrqeC3oT3I9qqaB&#10;dx23h2Ox/sqGG5s5CxnVRliOec9ayNc8TXWiz+THEXhhOITF8qh/f6Vb07U7PVGi8pjHJJEftLlc&#10;Rgnpg9zSlzKOqIbklyvYq6zrk2p2d7fC2EJVxk5woGOtcPpc0Goaubqe8RIXJWSDBygP8Zrr5bFd&#10;OkvLcn7bDPKpOX+UYFeVXviUafqeqrDpyys48uF3b5Y+eTj+KqjT5k7Dtp7p6N4j0mO8s1/s94Uj&#10;hQMFDdcd6q/CfWbyw1gWd9Jmwu5hHGHOFyTjOPTNcvocs1pbGS4nmimu4wVD/cKnvnsfatDw7oti&#10;uswNLdXExyNqxjczv2VR9e9RKno1IpKT0lufQHiG4uNLjksrd98agjeeTx6e1ULIRSWpiYsJJYxu&#10;bsuepNc5eeIJF0KFtkjtHMYbgvywx2NdHaXdreWMGZd73A+WNBgisYPWwN23IbCxs7Od47XzZghz&#10;JIxO2Q47A1Jcae17GskZjtc8+SpwHP8AjWSmpXFlBNPJmZnJWCNWBUop9u9a2gOmpWqaheOtvEAW&#10;fceSB/StpSsyfaNSuTZTT7NLnS3RtQ3+WZAcqEx8wxXOTaheCLmNpHZtoAHL/wCFb13FDaXJSJ1M&#10;cnzDngfSs62uorfVpUcNPNHjykRcgsf54qNGXpPfU6KGO/uNFkKtsEIG7J6e1YuhGW6uZ7SeZYLX&#10;YJyWzubB+59Sa6qe5B06G3VY7VWAEsnVie5P9BVbU9L0ewf7VDHO6MoVX39z7UWLioSjYpszPZSx&#10;2kb+bGGmlJ4O0f09ql02SN7ESvKEZRu8tBksD/WuSg1XU9uolobgRKNoIH8IPQn0rotKs9QvdItZ&#10;7WFRdPGxMa8nH+17VNncy5ZXsyzd6tHcJLCcCWX5d8jEuq4wFFWdMa1hSaG4WRmSMRQIrfdOOSTX&#10;Oafpa6e5immzdkEyO5ydxPQVrrp4azaN7t23gkygAEk+3aklZlWtpcrSGCHbcQq86iUvOEUEFjwB&#10;n8OlO0a4QrfW9zageY4CJ1JB7AVZjhn03TBb6RFGdylFVss7Ejl+en1qtBe6pBPbM6RyTCQLvVR8&#10;7/X0FUTK7IZrSLTY7m8NuYnQcgLnao9amutal0LTLOMP5kt/iaEKOSG/wq00l1qU97E8kkcKN8xV&#10;c+awGcc9q52CFp/muwfOtFMce4kCMHnAqZaIrl5lqdbo8FvfWMuoXF80ckQ+VWfaGbrtGf6U0i4+&#10;0tGsgVsDGwbySew7ZrjJ7t7e+jkuXjMOABtB2hiegHc+9d39uiEZNlgHAeRIx91RjGKhS7iT5dCe&#10;GGz0qRLO9LRzCL95jgg+gz3Oaw9T09p9cWS3kVISBlZGyf8APvUuqyXP7u6VjcXE6guXO4hc9Cfw&#10;pXs0jB1J2d/KTcu7nzJM9/QCruPW9zO8X+FpdXhC248hidhdj94/WuqtdNjsdLsdOUTJiM+VGHDD&#10;dj5gSeo/rUV3qqXOkIjxs0yMAuwfKgPO/wCpqT7Zc6ghtxthSMfLIByrY7H+dW59ivbOyVjL0+1v&#10;7qG5e6svIKvt8hRkEZ6flTrQ6pBFe2V7ZbbYx4CrJtPkHoM/WorCXWodTuTLeRyWyjYpU5Zj659c&#10;1S1jxTLp+rQ2bQQtJc7UkMjZAUHjg9ahzmROeuq0NHS7i1u7bdq9wbKayjCxR7yWds4Ax34rQ8Np&#10;ZaRqzXTiQTzM7KJQdpbHGQf8in+TbXlpJJBaxNINp+0KoJ3Z5BY9BioLyPe0XnMyrJdF5HLbs8fd&#10;B/KiNdG8eVrR7kuuakLTU4YiIbm+mQtiJQ5iJ6vj7oPpXn3jjxZY6ct3HYyzxXqxrHaIWLSu/UyE&#10;DgHt6V6TdeHGs53vME3BiDRDHEakdfcn36V5Xc+Dde0zW7240uaMXb2/mXN1cRiR0XqqrnvjHSum&#10;k+Z7lexU9Lnksmv6s/iB5Ynzd3LhZhIP4s8sQOlej6Dd+I7zxDLeFZZYoVWNAzZEp29cDt6Csrwl&#10;4Buf7Xe+117iNoblfMZF3uS3JJ9fcV7Dq0lpo9+1tAEABQTGNQoyBnHt1reU4RFVp0qXxbmFY+F5&#10;tYvrZfEE8KSRyrPLAF2rKmeAcdOK14fC2naX4re/hsVXbJ+6GDnYe/0FalrrlrcWVwlppnmzwj99&#10;cRrvQZ6A1Ylvxc6ZFqFre2s7KDCysfnQemO/1qXX0MPrDtaKsjI1m00G+urkXUCOzH/R5clcOo6/&#10;SptSWSfTzDGzTqoRyrHJcgfxe1XbjTV+yiaQQTXTW7tFEP8AnoeEBH9Kl0iyfS7eOPUJIxJB9+bq&#10;rADLfj2rKVddxOMpJXZ4Pq/h/wAVR6+Li1jkaY3fnCOM5+YfMMqOw9Ki0W61qHUI5tVgUZuJZZ5J&#10;QfMmdjljz1/CvoyEQWGoQajbQx2z3Ks0ZkGWbcMbvyrD1Hw74fv7tbqeFZ3iYBWHUEHJwPem8VTa&#10;szofsmrNHmM39vXGtQzXnnajAMSwRzMVQLjAwo9Peu20R4fJSGaQrIjEYAyW5646VRur4T6pctbO&#10;P9GTcyAfOOeAPQe9SRX0l1Pi3s2WVVVmA5K5rkqVrv3TJuLjaKL1vcXWmXNzcS2wuBIwSFMcDJ+8&#10;e1OS+s9Fuluvs/mtLIHkXOQzdAPpWBrNt4guL+38meZk81Q0THCqD/Wk1zSr66uWSORY5o/u7TnO&#10;KzdWXcXJNWZ2LfaLqS9We+aGbUGDFgQNpHRRiuctdP1G31dNTur93hiD5h3ZIP06ZxU2lxfY9Bhh&#10;wJb0D95lt20+9WPD8l15c66sfKUEtEXP3sdD+PpVxrySsyYymnqcVf8AiLQYdSu7qS3lti+5So43&#10;HHFN+Ja6RZfDUalqeuTRecixpaIS7MSPlUDPGe5rd1n4eDWNRW5i2fMPMeMdSQOBnsK4H40+D9UG&#10;iQz2jWpUN+9htyzhX6biW5zj0rtpVIyejOmVGUorlerPFTcW8dsJ7jzFDl8IvLcDgHtye9Zyarcy&#10;WjW0rGVG5UP/AMsz7VpjRbpfMW4if5OzDGBT4/DF9FLDcSwFIWO4M/CsB/Su3kViPqlTdov+BLHT&#10;5b8TeILiaDT44ndhASHcgfKoHfLYrr/F9xr1l4S0NrS/Z7O/ge6NuFDeW33WAJ7GubaO4vGslhtI&#10;VSANujiU5ck8g+vFeqWnkaxpFoug2bpNAyRSWVxCJFVQOWz7monZasHSk7aHn1hcQw+HLWGxtwLq&#10;R1LSk5A6grxyB0r2T4VxLD4fubjVFjk1VbcFJ2kbeqqwICjpyK4+98Bx6PfPNcXCxEyB8IPl5PI9&#10;sV2vh/yITZu0MgtzM29c/MyEEEn8a4MViVyrlNlQaTN2/wDE2p+IrmO6MJ/s2V44XlYDeOODx24+&#10;tXIvsbahNbWN0t8kLBXkQEFXODgA9q5aK1uIfDt0sGDDCGePYe4OQD+Fbvh7YLiRYwyyvAWVkOPM&#10;2gEH615M6knuFOkovQX4rrcS2+lwWtqJo43FyhKk5dMgqR9eefSvONIa91nwpdSqzwahY3Usyxxc&#10;cMc/lkdK9802SHUNLFxfAqIxuyvAwRyT+NcVovh06X4vv7uPYwntyJlA+XIOUx9RnNbqouQ1pU48&#10;zvuc1oena0TbNeXCzR3mnTsJSRhkbB7fxdRWTptncaHpC2OjvIsMN8VJbjKOmQff5uK9Ai1Kyngs&#10;ntYGhtopmt3Vxho8/wAOPTOaYlkjWslrNHEY3i6kdGDZDA+uKwlUu9TWLjbY3bG5vJbu3sWiCQvA&#10;pIPOGxyB+NXILKTUYbS0XEk65beR6nBBp11aQLcWNzCzYULEuepyOSfrircCva31vg7XHKsvXk1z&#10;3sxtroZWuaKl9LcPPEyt9n8tmAIOQ3+FVdGj2QS21upMMDKUzzx0PNdxBq8bXHmXyq0RPlyEryM9&#10;6rf8ImsDvNo94tzay5fZnLAk/wAq6IpVI2izNz7nMXM0Udp9njZXLyyFcjoFGf61chFutnE6MZGV&#10;Q3IzgEdT6CuagtbqzdDqMbHF/IkkanB2NkHFa9nqGnxRzvIm23j/AHbl+8eMbfwqYvkdmYzptHKe&#10;J9Jnh1G8jnBFpeypLHtzkKvQL6cnNUNVtZ7LxGlsQvlTMGFxuOUcdR7Z44rv7W9tX1CCwWMIUjQx&#10;szblKN2PviqnieCz+0SWu10U/ejjXcsiMOTnt/jXffmRxTaR5p4t8O2c+tQwvqyQgw4VJHYkOSSe&#10;nY03X9B1ix0ywvNGifN2o89JFA3MDjap6cjFdXceFVbwtp0OnXIuZlIaO4nXOCr5CE+/StOG8urs&#10;zx3Vo0UabPNRmwsbH0/+tRd2SZoo6dzxKLxJcL4gudO17TGtltWEMUDk+ZG3YEr1r6D0C5E2lx+Y&#10;rJLHAYHXPOwryn5civL/AIgeCbmbx3LqUNuzWJCTsUPzSSEfdz/jWt8PtTeGf7DqMzpevvllSQ4a&#10;PbwoH4VdWldJxNoU7LQ6XR9OltfD4+0ag7PIjfZZ5AAGZW+VWzx04ra8OtcNZ+RLdGG/IMj5AywH&#10;8Deg5qW40j+2PDM9jMHjWdGBdeBG/VSPTPFcz4W1HVZDdafqSZvLVEjFwRgzDBABHfGOcVzuDCSu&#10;7G5c6bmS1VRNZKz7hEqFyGXkgN/nirUt4JNRNhKifZ9Qiaa0C/KBKn93Hfvj2NSWF9dLHH5kzRQD&#10;Dq27cUbpkE/y71NLdNcSWbN5YgtXMkci2wDK569OgNVGPOrMSTVri2moPLDG0kWy8wVlC9yOmPeo&#10;NTtGvr2KSaNVltYzNG6nGexBxWhqx0yaeK4kjVftMYk9gR3xUrg/bbZ9mUPK4/utwfwpSoO6aKpz&#10;g2yvol/NdEtC6+U+UmUx8q+OGORzmp7yC4uNLa0e423WNyt0bI6HHpmmwwyWrX8MSCSOD5lY8MFJ&#10;x174p99J5kllexxnzIQwfafvZ/pU1ISiaLlK2oxSRyGXywizhTKVGPm6Z9M+tEkIt9Wt9StIkMDI&#10;Le7QH7rdQ349K19LuPt2myi5iVNjnb6EZxWNezNZ6tYzTA/Zbkm3ZegznKtn1ByKzU5LQtxTMy5s&#10;fs0q6k8zSOtwQW3D54XGCuPUf0rmzHNpelXcklkjpb3DvFIznLKeVYV2+o2sYt54Sd0wbzIMjlT2&#10;49M1meJtHbVfBeoSRzuXubJ08ocCKVQTwO3pRCd3ZmNal7jsebeIvE1xq/hk3ml3EXn2lypnO770&#10;bjlT+Ncr481y8uLuw1DTrZytrErlSPMUsv3mI9O2Kh8A+EdSk8MXU/2yH7PrNv5cUfO/zI23jP5F&#10;TXMfErWNQ0O9ijskAW3lazu1IzjcocfoTXXCHv2Wpy1cPyJX3LPgnVZtV8eQ6q1uk13cHf5Soqws&#10;O4I9x+VdT4xvofCvivT4tQtbo6ddxPcrFbuA2w5+UE8HB4rD8LalYapq2mJpGm/2d9tjEYMfzMsq&#10;n5iM9OxxXO+PvEF1rL3FxcXEbyWshhKsv3jnDBf7ucZxXQ6anK1jmrc0VGyOq1fxxoepeI7MafZy&#10;XNo8e10ulAeM47MvB9a848c3wxe3ByjXF2EBC4yqD0/EV1vwy8C6lrWk3niK0SJoocoI92GDY4IH&#10;pVbxd4G8SXdpb504TSxo8jRqQHLnr8v4VpGMYVErnRDDSjGzd2zzez3tbz3Ux/cqAFGOrHp/jWXc&#10;Oz3AkTceAMfSvadF8EaNr/gmO0TUrew1O2Zg8NyxUs3cY7/WsXSPh5faPd/aNTggkijkAGZQQ59B&#10;jqMd66o1oK5fsUpWuaXwZkXxV4f1PwPfTpDLPCZLKSQ8Bxzj2Ar06y8G6LapZXeoSXEMk9t9lm1E&#10;EqsEqjCscfeVunPHSuXl8FWsXiTTPEHg66hs5VkzcW08m1ARjhSeua9KvUh/sUwTx4E8IWNYvmBA&#10;bcR6DFcU66i3y9TplNSh7pkQeGptRvh4e16GGa9s4A2n3rKf3i9dhOc4GOKPGVumoaINJYNbIYkG&#10;oxQgYkZe69/oa15bmPUL+CHUdQa0xAAkkoKox/2T2NQatpGk3EAh1icMwUqL+1yzLjpkdBXO6utz&#10;kkueKjexzFxBLpOjxXEOpKNORCIJg4aRl/iDL0bb3A5xzXMeLpNYl0q2vtL1HTtV021k3W8trKC8&#10;aHllwfmAz2Nei+N/Bq6noMei6IpW3uPLea4uCdsUo6OvZcjg1y2gfCy0t1ls9VuJ5BKWUSWhKoHH&#10;QknjBrelKLV2yVh3KTldWNCy183Xhi21GxuJZJmjj3RiQ5lI649x6U7UpbzVCosrtJrSeRYxC67W&#10;ilPRt3QZ6YrG0Hwr4u0dLyxtLdre2jui9lcSnaEf19Dnv601fF2uWOptouvaTCDcOvmSqvlqWB4b&#10;pRa3whOirrQ6PwF4buPD2sXmsTGdI5g0V/ZbQMHPDAjjB71Q+KEWgyWhk+w26SadINhiJyCevHQ/&#10;/rruxbvaafNqkMk1rcECOaK5TIkXggjPOK5vxnZW7eGdTuruGIWc8auJM9GXjIx9ay5m56ir8zXo&#10;eRaTrVjY+IPNnM8VtLF/yyGRk9+exrutTW9OsaReebpiiTDW9sUOIwR95v7wYflXh11q1xDcGztZ&#10;/NjV/mJUEMAenNe0faRHLY62UtZLRrOL7P8AOdocnB2jtyenat60eUlJ8qkx/jOK3vdCSaRDavYX&#10;+12shzbhv41xgsvqRzWZpto3g++l8RWmrtqhO5bgyZDLkZVwG5Kn3rpPEpW6m0+GSOVN8h3sw+Rh&#10;jJUkdfUVh69daL4ms76OS1lM0VvhGWQllAONoI6jPY1lCWlnsJNrbqaWi3/iptLg1rTZmnnndpJF&#10;hw52+hjHGCOvFQxNfRw/2np8F7o5uZGHlDJibI+cc+/IB6VoW2j3Phnw7pd5o3iCe01AbZI545AF&#10;kUjpjvjuKuDU9R0zTodY1jUbbVBeTj7RDjMRB4yB0D/THNJ2+yW4xUrIpSxpqITT9YiL8h24wG9H&#10;DHoaxtQ8N3WlXUNwsn9paS25JLRG3tGxHDeldXe6to0yvdFkNpp7hYnLligbs3t7dqzH1K5sbO8v&#10;LSxuRHcqZIm3cMQcDb7EdqIOSJ5+WT0LXhTT4dJ0KOdbR98nG6NuGQnoV/vCrtgs14Z9LuFeSKGY&#10;mC5+6fVHwOhFP8LsdWtEs7WT7NeGPzAg4Ut1PB/HjqKvK2p2Vrfy6l5MibFdJ4juyvTnuMY6e9ZV&#10;Ummzpg3J3saOlatqMly2m3E263kI8wlMgsPfqD/jWr4gtrUQxLn5zlFYHDBuowfzrj9WuTpkaXjK&#10;5imZcSK2CN3Bx68V2V1ALrTYy5wYUikQAcvjjP1rzqqOqK5otHO+I5Lk2dpeSsN0cph3hdpZf9od&#10;PxrlrS21RNekWN0QiIgLKQqnJ68+1dJ8QS3/AAjatMyi3+1qC/OShODkev8AhXP+K2DeE7uTzBJI&#10;I4lcMvPDgAg/Q1VJ2a8zCSUeZ2Kev6JrGqpt1H7Dpr2QM0d2zZYp1BJB5XNavw21me9ae2mhikKg&#10;ss6NlXwOgPcGvArd5rfxJIsNxcSxRSMCrMxwncY9q9q+Ger+dcRrp+lxLZ3IK/aIj8qyAZxjtmvT&#10;rRcYHPQg5fEjktIsH1CNbjbuWRfmwv3aZ8SWaQR2axyyLFCFUKO/0FdXLBH4fsrbUNWeOC2u23QQ&#10;RHBHPGR1qbWDb6rcmKxRIRsy0j/KF4689a4I1UnzHRTg1LlPJ7G2FvYeZeZR25EbHB/+tUN/Dc6v&#10;pMbxuBBnhA2ce5pnjqzs4b+ZvtT3GzhmVsKPz61J4NhbxDa2mjWcjxbww3DqSDXpUI6e0MpwVCpu&#10;cTfaa1pMUMyu45Ozp+dRtHd7EaTO0fc4xXvPhX4Z2CSySXWLi4jPz7zlSK2tY+F1nd+WiyQwbl3M&#10;U/hHpXZ9ahsaKNGW8jwfR7CC8tWmutQt4tnBSVsM3+6O9R3si28kMUFvGI43DEr1k57k1614k8E6&#10;JpHh3zrWCRnAwXcglmHcelefWlqNdikhjt9l3EMmNR95fUf1qlr73Qc4Q5FY6WwuU1Cxu9LACgoZ&#10;4EHT/aFcpZRyeH9cS+l3CBzsmX/YPr9K6jU7V9DGm3tshbywpkXHbowP4VT+IemyS2qziJvLkUOn&#10;pg/zrKCtLyYlSk4cjMjxRayWOpLqFo4KsN0b9Qynp+Bq7YeKmjsB5dmkLY2g43AHufarvw/0i78R&#10;6DNp85CNY52M/Vo/T8Kx5tAuhLc2EMbnaxZcDrWsoRlozJUnV16o9D+H+vw3WmTQ3n2gyby2EGev&#10;Q+1VfFumXc2o21x5IWFZMqjMME+pP9al+Ffh+7s7l5tQs5VilXABH38cjjsK9Huhbtp8xu9PdJeE&#10;jyRyO1cLShP3TSguRSjI523jt9T0TyYEAEPy7Yxxz6nvRoGh2crtaFDb27KVeTcSxPckntXRaVZx&#10;RqrTYhjf920EYxlezZqhrd6qX8cE1sq2wYbIo+MgetTL3TWHw2XQ4zVvBujxSTzXM3l2cYPEX339&#10;APrXJ+HvCTa1qDySB9PsYGHlqEOWHXk17WPJvImAsYEt2IyT1A9K6G30K2h0t7q6jSKFVKiNMAAd&#10;snvW0MTK1gbi/i3PKYLOz0K7tEsfPunD/IxfCgdwc10upXs2n2r3zXKyxsD+5RvlB+vesbxlDbT2&#10;zR2xitrSEbjMxwWPp6mvLtX8QSmD7HbMxhjHyE9/WuqhTTd2ctZLmXKWPFHie6vrsq1wVhGdqKOM&#10;Vf8Ah94kvtDu4zbFis7jJPIHbmuCjmVCzXUchJ5BHT8a9V0600i+0gXmlgRW8cSs+8gsGxzn8a6q&#10;jja1jknGLfLLqdV4o1qPxJp6RzRO93gq7D/VpjgY9fwryrSLNIfENzDIzIxU7HA6euK7G58R2dpb&#10;xw2lud/kGPHuTnNcHNfTJqkWoCMyFHzIOxGeamFoqyOjnfs+XsdI3he78y3w2PtJGM9gfWrniHwL&#10;JZWsk9oS0ijDyL0/HFeg+GbkanpZ1aS1TySo8pMjCCpL6RF07ZCjSWU0nzk9QfQeoqY1S6dTmtoe&#10;G6B4h1Pw000Ak32z5BjIyAT1IqxD43mWKWGOJPLcEHBxk1D8QooIdSaGP5VDdQOB+FcoIg06RQtu&#10;3H739aKlKM9bGNShBPQ9W+HPjxtPt7qO6iXzJMCPavT8a77W/Ecdj4eN95e1n5CZznIrwTzre3mA&#10;tpPO8ojcxGAT9a6DWfE0us6Za2EcBhw207mzvPrXJLC3ldGUIcs/JnpHgrxFJdSCa+uVdn4hQPzj&#10;6V2esRvf6PJIXzMgyqqOF/GvL/AHhe8ht4biaIq2dw5+Zh/ex6V29/fSaaHkXPkrEc8Hafb3NZul&#10;HnOimpRleOxyPh6eez1m6vJxEsMb+Wxc55P90d6x/H3jB9Pmmhs1LxsDl26HPQ4rK1PUr1tTeYlY&#10;ouXVXPP1xWZqGj6xrtt/al/+5tiv7osu0OPb1rp9nC92Xy3mzqPBfiybRxDbx3kRnniDMLWQZyeg&#10;Y9q9C0QabqkEcepXyrMWMtymfmPoua+X7hns7l44W24OCw6mut+G3iGS18QxrdEvHOPKJLZ2nsfr&#10;RKhrdHNLnpao9+uNK064tnXTrqOJJQSwkcDYB2Hqa4vTdReTxyum2UmYrNCB82Nx/wAa1bq4SGB5&#10;Zt0UscbSKBgBUxXmmkTSaf4pjuVzNLNJlucALnmhULo6Pa89Ns9w1HQ7u68NXXmODI/BYtnk9q4/&#10;UYbXTNCt9Li0WbzocmbzrjzPNk9VAAx9Dmuk0a41nUNUgW2lC27tgRuoxt9z3rd1/SbM3scHmQLc&#10;qSwiibLMv+16D2FRGPs1ZlKopRSkeV6M3iT+1oooUuIIyDnc2WA78jpmo/GJvLe2FpayNEXfzZyg&#10;w2M926/hXqi20nmPItukRKmNXJ2gn2/xrifHFrd6RbG5u5reYFSzlVDbRURtKWxKjHXlRVtdWhtd&#10;LiieB/OZAyx+YGPtk1WXxHdX148F1PNcXmMId6rEg7DYABmuQvNQZoPN066NpHKSRiQeY57k46fS&#10;sua6sNNuYGsbmWaZDuaVsjnuOap09zBw00PbNIm+zHZeIswkQfd/hP1ropptI1mSGxkkiiht1wHH&#10;3IwRk/U5rxk61cyWj6g/yoy/KgOZGPqq+lR6Zf8AiTV7gxW8jPCjBXWFsk55xx39axVOUdRQ573R&#10;7CNI0TS7b+0bWBruQqwEjvuJPqB2+lItxcxwi7hszNLjmNhhfofTFcjHq91b6WLacOsQXy0ZX+aQ&#10;98dvrWn4Z1/7Pp/2KYSlZ2Idz8z8dMegqW5dSpOWjmjYmv57m4gtbhHvtTum3uqcRoo6AntgVl+L&#10;9du49MS3khiEZOyJQ+SyjvjsKlGrT2NpIlrDDFdXTbVeZeQBxkGs+GxutTvpLa/Plkp+7VFJYAdW&#10;Yelax1KSTexy1tr1zbN8rEJIeNwyQB9Ke/jSHzFVzJKqDIJ6Bvp3rb0Hwf8A2tNKrNJGiMQm5CrM&#10;AcbvYGuj03wL4dtLkz6lIMRkBI1Unn1/+vVOnC+pp9Xje7ZD4Us7zWY7e+ubeWC3PO7Hbrz/AIV1&#10;4069uNRW2s1T7NEoVnhXAOfWqY8P3smnOx1R7WBz8sMbcIvYn3rZ02zuLDTIhZ6l5R+7vByz+pOa&#10;jljHYjl5OpdSG40pGtfPiW3EgxEBuYsepqHxJeRgKsl5GjEAoM5x7HHf2pjaIskLtqGo/ZoYxvZ5&#10;Gw34eprEh+x3d6WtzcXiB+HbGcDuapzVtSXZa3Os0K5a3sl83EfylnmkbA+lKdW06GF55LzzGdvv&#10;dePaud8VyTPcR5mZ7VUAYr0fA6VxuoyzsuCqRoX4UEkKvr+FLpoTyO17nol34o1KOBHTTmSCYny9&#10;p5f2PoPeqyzX15bRzXoHmFuEH3Yxnt/jUUfiS1e4toU8q9tIEVXZTyPaoNU1tbq6eG3jZWU5+UYR&#10;R2A9aiUlsSpR6LU0tTs9SuZoTE6iAZKx7sDHbJrLnuLyO7VdSw0OdqCM+nQCr8c9xsUXlwhG0HGc&#10;bR6e1R6veaRNJFBFtk8kbmwepNRzJlqcXo0bOn3kWl2CyRWCh3Qspxux9feuaOtTXGof6VI0kByS&#10;QcbCf4TWzZW1ymlIl0ysx/1UKZOM+/euE8UT3Ok6issIfzCx+Xbwvue1W1fRGsad4u539tO0LrPC&#10;8LWGwjO3a270wefxrM1W7muIXmyzW5bbG2Og7k+1eXa34quI7yPyVf7TjGDISCfX2+laaeI72bRn&#10;tJbiIxHJlKSAfzqWpoyV4PVGh/pF1qwtLC+e2XcNrxnaBjnOfT3rP8WTXNk3l3d55sb/AHstuYn6&#10;1xaeJJrbVmlit47jA2JEXI68dRXRWOi6rqujPczW80eASDjj8KqNJvc35JSe2gureILa1trZLeWS&#10;WYhdyJyx9OegrS/4SHQ/7EtbCa1le7ll/eyrKCACeBtxkGvPob6bRdeSSOPzZ7diGBTehBHcVfaD&#10;UNRvhHFZsrzyAnamME+9N0FESpSierIuoW9+tlazIYwgLNnPGK4Txdb6vc/voSGjEhOSehHbFdqL&#10;mfQLWMyQlsJiQnscdPeuR164ubq2AsbcQee2XLtyB3J+tZxepMU30K1t4lmBEflRqSoj2BRuJ9cC&#10;sbxrYanbRx6nqMkrNIv7uJuvtn8K6KPw42naHJqUnltNcISj91x3U1y1xqEl/fafb3Vz5xhypQtu&#10;LZ6MfetovsSoqL01RxunPqWo3xxcSKA3G9sKK7TTri4t2jlW7MMsf35nlwCPf1qS68JzW+oB/JeK&#10;zjHmSNjls84FTaRo8PiIyTYW2t4iViR2+8f606iUinTR1uj+J7WNIjqDTvuO1SRheejGu38P3sP9&#10;pCTzA9tt81vL5Dei+1efy6RJdQ2+ns0alRtZ+hIrq7Q6hb2thocbCSzi6ARqpbPXcw5NcysW0krJ&#10;ljxC0VytxfpujlZdsULHIJ7YFTaZo95NYJcW0a20vl75py/zkdNo9qx7/S7q+1YW1ncrbBGUySOf&#10;mA7VbL3Ueo3Om3NxMZhCBA+flK+3pWiWlxO8dizfeFNGuLaJrgkgHJBbkelZd5pNhbrcNZyMYYF2&#10;4ReGbGadZC6vr0Wd3dFHgjKn+6SBWVqurNpckVupaWMylmTopyOtS5N6Dcp21LcejW8OlbbiVxcz&#10;MMQdSMjqf615t4q8KQ+GPFsM+psj2k7BpAG3YDHg8enpXo39rXN5Nb+VbrFFCWZt3Vs9STWB8QI1&#10;1TSJ2mQjyhuj459/8npTozalYqFRvRLcxvFup+F9QjSHSgZFtMIrY4cnqfYV1vgnQo5NDi89Nlwg&#10;8xJCvzrgfLx2FeQ3FnqtpYW99JbxwWijyo1RP9Zjqzep969l+GGveHY/A0N9e6orahwHtJskynoA&#10;uOwFbVKdlciXNTtzE2jaDrW68jvrdoLKYh5i3ys8n8Jwe/0qLS5LFLk2OoGeQxOU2QkqCO3Pr61c&#10;vvGV3cX3nXEiJa7V8mFeflHTBPWtASW+YtW+xGQXBUiPZgqR14rklLXY15+dNNWOE8SXWo6ddkW6&#10;/ZoBnaiDop/qak0m6vLmwlEl+oi2L5xkl+4Oy59faup8RQ2OtG5aS38u4PCFjgJmvL9b8MappupQ&#10;QlpHhA8w7c7T9a0UVNbkOmqivHc9V0prWfw9BcPdl1iJLsH5JHQVF4e1G1t9TF5DZSTOBuEpbATP&#10;esPwuIbCwlE4aeKZSEiXsccf/rrFufM0+a3e4eYs0mBGvATJ4z6mueKabQlB8rPRJtWjtzALuR2M&#10;8+XCjOB2rvdLt9O1DTku5JSq27h0iduXz/npXmxieaS3tmjjMoZcYOWGeSD9K1rC1u/7WX/SpGWM&#10;ghQNuT6AVpG9iYJrW4vifT/J1keYzBLgF/KV+OvVh6e1bHhdobXUnjW6e0sVgZ3aM/vZpMcIoPQV&#10;U8UQWysmoNdCSQLsXDg4P9Kq2Zs2IRJgbxYyBIz4WMnjcfXHoKOfU0qNPW5W16ObMd003lySHcx3&#10;ZKjPT6mt2NYjD5xKwr9n8zyI2+ZccZY9sntWdPoUEryxvczP5C4S4PIlHsOxPvUDQyWbIFxODEVY&#10;gnhT0z60upEo6XTLUOoTeW1xHbyiU4VhtONvYE+hqW1kmumgt5nS3hhLSOzDDMQOBWfa67d2l622&#10;1WRZNkUIcdDjlz9B0zT5Lh5NcufIt/tVvavtwv8AG+OfwyaGn0Eot7I0oNTkthGI7TMPLl3OWP1F&#10;Urb7NrclxcTM0UtwTsReNoB5b8qpXF9dJdxwyxZibBJPGD3FQw3SC4LCeMSiQtHGpyAOw9/pUNtM&#10;m7jvuWdetIbG2jZY/wDRkk/dySDG4ismy1OaCG6eCYtDI3lsy8s7dcfSun1Sc3FhbW98VlCgsu4j&#10;ADda52/Wys50sLePMZG4GMbgOOTmlJJl3TWpq2GsTGzj0uZIbdDIHnuRzI/HCj2FXNLuGmldD81r&#10;s3BGPLk9K4/XrcYhulbzyq5AV8LWnpT37pB5MzWskYG98DI47Ule+pHK+h1Frp8j2k7ebtiDM/l5&#10;xz7dyarJPKLueC4SaGOJFIMfR2PQE+grX0u9sbezibz5E8zckzPj7x7+tVbrVrO5042VnceW0blt&#10;xXDNzjn0B7VtdD547MvQXlrp+jRWkbRG4kKmQFeQM9AfWuW+L3h61urGHUNCikbVAvmD5iwAHt6j&#10;9avz21vBrlxMuGaXa0MW7iPAx83uTUmh3V3fpKJbhU+Xao6YXOCc+mKqMrMqEnGXkefeBtU1jT7a&#10;T/hJruWGPy98cUmUBlz129Ce4NdVpHiuztdQEiyxySav+6eKdDgKP4kPQEmut1LT7XUorKF0e+ER&#10;Y+ZsB6dCM/1rg/HfgC61Xximr2slqkQRYpBGPkgIHUJ0LYPWh0oSd9i5QhN+5odP4d8Qt9uuLSS/&#10;jKeZsWAsTIQO+T2rotRinv7CEWaxx7GJ3A8MD1z615r4b8HtonihZtUurvV4nUBN5CgjHVs8/lXb&#10;+Kda/su5itLc28cLMAJIWykWBnA9TWMrQejJUZQd73ON1+TWtPvrizljazBcTBE584Z7d8/WucOq&#10;X02oTTXfkGyRvnRTtkRj1znk+9elw3U09wHnuXuJTkSSvEATnoM1T17wrY30cJvIYQ4JZXgXb83b&#10;J71UayW6LbhU+JWZwyXq3GrxpYXLoZp1by3OIxGByxzx2xXoE+nXAvzcrdKjSou5TFnYB0C44/Gu&#10;Z1XwnbX3kR2GnzW8iSIpmkbMT+rN3wPSr1j4J8SW0kwfVJLnzFBVmcgDHQKKKklJaMFRlb3WXb+8&#10;uH12OT+0ZYpUw8cUZAwB3waZqOtXn9l/vLRri6LcjdwOep7ZrK1rSL6bw/c3Gx49VtFxsTO51z0J&#10;7Z9qw9C/4SBYCmt6fOovmASONsBF6DJ7Vyeze5MqMzuNZ1K4t9MjvJppbify12gnKqp/hGOlaGkO&#10;qwvLavHJCDvO05O8jnJ/lVbVtA3eH4rPS9SELmEq0ZIbyx3P1qt8PLPT7XTNRstXvJ7ZItxhlkGE&#10;O3vn19Klw13EtYu7Kmp2ky3811ZKpuJQAwVsDbjj61r29ulhZpczI7SyEIdhG6V8fyFYOm3lvL4h&#10;ZrS8S5EZyY2+6ox+fvUfiDUJLdmmil3zA5+Y8BepA9M1WolNJWWp1F3fyPYOq6e8MqcNIX+aQk9v&#10;QAVSsVhun/fwXESHG9s/e+lc2/jcXn2SPT4bmQSNggAMC3v7V0Wn6i9xZt9svFDRDYkP8XvgClqa&#10;Qmt7amw2n6RbXkH9nuWkuMNMzcIh7A56msPxL9viil8oxylJg0SAZyKvyWUm0FF2uyggsT07Vz1p&#10;q0k2qSWV9uWRTwCMAgelWtSaku5saZrPlJG8Esse5CjRomXYdxnsKvWmvaTdi4sfs8LTAbRE6/rW&#10;NoF9p1lqN59qdEzGWiYjJPP3R6VVFnpM2qmSPUGFyQ0hCngA9AD60oqzEqsFrexqz6b4cuNQkSbQ&#10;7ReNnAyc+h96u3uj6Dd6MdN1KxgjWzQeTGcZZc5OTXmdx4jvNJ1x1mb7RDu+ZiwHTpj/ABrS1nXp&#10;LgyNBPvlKqVIOS2e49a0dSomWsZUSWp0S+D9B0zUpZ4LCFzIjyIwfAjBHC4/rViwH2S1nhh2RpcR&#10;KY5ECqUwOOPrWfBNHqHkwQ6gy3EMXmXAwOSegwe/tU+mSLdRyjVmjjnTHliMcbc/xe3GabrTe7FL&#10;ETnuy5pdvp948FvqUBM7I5Bc5SUgc59KuavbaXbWsUy6X5UrEIqxP8y59uwrndX1maz1S2urC3SW&#10;2gYxqSPkfPBJPt1rpZNW0eW5W61d0MLQiHzVBABxwwx15qL20Gpu3xFeB9KhsUt47JJAz7Wbf0Pc&#10;mrKW2mDUIruwk8tEQgoV45Hb2rCjlsNNsfMmdGSQFlMg6/h70slwBYWk1kyiJm8qRwPmRSeanRoj&#10;nkpWizpNM/s0Rzae906LKgjTJ7fX61HbrJb6rJHGwayiXaGbglhxx6jFVriDSpLxbWO7hW2DK+9e&#10;+0ZyD161f1iRJ/KxlTPECseD36mnZWsbKclqnqZOpaQlw3mRqwjkvBckoOrgAEfTFZj3k5vYmjjZ&#10;LZ4pC8TjG1wcDDehFXtLuJLfSWiXzykM2MN/Dzyc+9TDXNJ1S7FpJDh4GCtj5Q/tWcqN0NYl7SQ+&#10;W/ebT0kjdwjLlF6kY4NbOqzn+xtPuFOGWTYSpzkjkc1SmsY7eCTyPIWKPAUOfnAJzgVaFrcyaEJH&#10;XYCPMiUDuDzWMsPK2h0U6kJrQkluSNPMj8CRgGyM5zTtI1K70u8Se3mxCvyyRgcc9KjKmTTju+Y7&#10;lY/Q/wD16porJqT/ACs8DsjHI7jisaNOadzaaTVjqtTsYvFEZuLNYoL2MpM8O7O4g9f0rzrUtJWH&#10;Sb2wm+Z2lEjk56M3IP411yy3Wk69HdQIzR7QAAcZ56ZrY1vSLfX9Oe4tkEV3uWS4gzyVDZr0PZSq&#10;R13MIzUHZ7HmCRXlv4gtpIYcW726o8hPCnB61pqt4+uQwrIGjS3JwDgk47HufatR7J5NfhgktyLe&#10;MctjoT/Sn32ltBNA1upxbu5bDY3Z6HNdlKi7I5a6jKRy/g2a/sbi7stSVms4bgxyc9JDz8vr2Ndn&#10;HaR6rbXkN5FmQsvlzKSBKmMjjsQaNL0/T7YPctEGMswdt3TfisDUPEUtrqk1rHCUh8xpEZc8+qit&#10;3SW5k6ij7sUbD2MMNhe2+qyIzhVeORePwPrWU3h/TZoBqsfkxtEzNuK5Lrjmsa+8SLfzvNFDLMvy&#10;5GPlBHX9KboviCW8jeKG3kdJGKopXCjPc1UYNCjVqvVHYQ6jFqEcEOmvIh+XjpwBknFaMGgWS30N&#10;9KP3z7iPU5rDtbWaxtxc29vskslK7j1Zm9qLnxhBDHZx+YJb8N9xDz+Ipcq3IlWlD1Ld9NaRw+Te&#10;xCWNpDhSOmO1Sz6ldR2bS2m1bVflWNh/CepqCfUYbm6eQ+V5i/KVP8BPBNZ+sahHAJLiGQN5jbFU&#10;fdBAxmovHoT7W+7Kt5qVqLhZpvMS3giICjnLZ4/Cukh1KJrO0mtpd7shXB7c9/QVxy3mnqhtzD54&#10;G0yfxAH3NXpcW8wv7XMQKD9ww+R1z8xz24oSKXwnS3WvKskwWQF5B5Mu0fKCMYGauBG8iN1lwxYr&#10;JGeCCen4V5pJqyrfTXccMsVqrhjv6Iexz710aa9b6hdW15bvP8gAlUcmQAUrvZkxk0tDuFurO30y&#10;5iuJVUKSGYDIz659Kz77VtDUrbXMySo8If5TuwexHvWVpMv22O62b5IQC5R+oXqaP7Isb+RZAwiC&#10;/Njjknpj2xQ4xaNFOd9XY1fIS7tTN+83R4ZCV52mq8Mk8Uhj8vLbN2HXgg8VZt5WSO3xcIYyREcH&#10;qfetO7khZlUEF4VJYMOgHY1k8NGWpusRpqcXHp9rBbTWv2ZYHjzNEAgAUk9ePXmvNPG/w/8A7U8U&#10;eI2lgP2fU7a3vbWVVyY5Yk2tx6GvbpGiF0k5VZEYYk445HP5Vl/abGW7W2DFp0DRBhxlDwR7g01T&#10;dN3uV9ZhfU+dvhF4Xksk07Ur/wA2GWw1IrImPvJIOG/MVheKfh3q+peOdQ0XTYDKZLt7ncvZW5Um&#10;vo/ULTTlghjZ/KeJ1GNvZWyM1p3VjbXd3BKkEMST4PnDh1x9O1aKpJS5jSVWjUt5Hgvw00PWbTwj&#10;fQfYp7W60y+IuCXI8xT2x+teh3rwjw7aa3K83mJIFJA+YE8DPr1rqYLGDTv7SlmVit3IEcqc47Bv&#10;/r1nadb3kWl3mkXUKNDEWlEhUktnp19K56qbfMOTUndIwdTsLG407dcafbmTYHleFfLkJzjzFx1w&#10;eo+tU7TQrzT9CktJtQsLgmQm2WZAynJzhiedwHQ1N4lt7qTSoraOaRwkjMgthmUkjqB3HtSeF77+&#10;0NMa2v5vtENvjcfI2urjsw/SldqN2czjzSZg+KYbH7JpWpW8iK4ufLDwkqhIOHVl6A+/Sut8NCa+&#10;0VLGeWKFYZyyOr5VlPI/rWe2k6LDHJfWWlzyWKyiR4uSYmPDMFPVTVi2tbGzjjubO6uQ1xIYGR8F&#10;UK/MuFHSoqzTjoaUYqPzMPU9PmEl6wF202nljvB3RzxE9Oe4FXbHUrbUtFSaKKJbYXCiVYpCGXsR&#10;9MV0kF0ipA4CXcF4WV43UhQT1P1FcTqLafp/iHVPDUFpHPBNbLIHgyrKwH3aFLmjpuKUOljsF1GV&#10;bdTFPm18sxSRyZKykdCPbHf2qBvEmo6bDDeaW7izlmEd1ZSbZC4HBK55B9xXLaCLa40yWztRLEkp&#10;Dw2twxb94Ou1z/CfQ1mRXl3YW11HcWawqQXSM5b94D93J5APtRy3Zye9CV2ekXWuSXPiy30+wh/0&#10;RkysgkLCYdQMnoR3zzWB468LxXGrWGuRanb7MFJ7a4TcRk/eHqBVfwzd6fq1omrWVzbQ3zg+dY3D&#10;tlePvj1rQkudP8URXGnw6ibW8tAPmI6k91rSL5WrDc1Bq25tWN9HbaXAdSnhMlq4D/KSrx4wG54/&#10;Cnx6pZ3Vh5yrHeWVy7JJAyAoOeo9KzPDF6JLKLS74pJNGjwhJIGIkGeMnFaVtp7aZbSQRbPs2fND&#10;A5/3gAfaplK7uat813cxvEXw38D6xqbzW9rBaJcxFI5kOCjgcMVHvwa800LwPqllctoniKC4hVXM&#10;2n3NqRJGWB6OvcEc16p4muLqHQXudKkS5mYb4THgOp9fQ+4rL0LxSLuzitdTuguoKm5HkCqpfoQC&#10;OlWqs7ahCtd2epR1A2FnBYXVxcRsqkKYg5C8A9B1DeoqnrVnb6Hodv4m0iEpIAq3kXl5R1LZ356A&#10;iux8T2NrJo0M2oXSqzEOGWEPGD2z/jWT4XlglivLS6aK9s1Dl7aJGCSBhg7R1B9qlSaREmtdSidX&#10;0rW/ByXF3becsU26HYBgE+h7GtK5nsbyxZL6wjktliVcuq7Q3rxXM6VHoZ0++s7Ez20TZyZQQCV+&#10;6R6EdDUukLol5bGCN3ln3CXLTcsR1GehqnJdDOLjJ6M1NVhtF0jdb2SR2r7rOcwplXIGQSPUfrWT&#10;DcP9ka1W0mFlCuPOgTBjcds+hHanT6vKq6vDCfs4hnbzEjO0SDGcnPGa0NB1q1HhdRA11+7+fDKG&#10;JXPUeo61LbtqN7tsxPD179nka+ttejkiWfIjuoys8LnsT0K+/wCdegrr8V1aXdw1rA1w+1ZYlYeW&#10;xPBwR+deYeMdNs5tWtNTt/PjsZpC9y4bP8PU4qHwdeTXHhS+meNrm1hugsiqDuEec7gBzxVSheNz&#10;SnzSWh6jqKQ3Xhw20bB7mED9046pntnuK0LO+DeGrebcrSrGU98rxXM2dxbx2SJaTFpPKJj8wZBH&#10;UrnrWxoKQ3ulTQPuSV13x/7Dev515dVWdmdtJt3LM6/214Wnt7oAl03Kp4O5e2fWs3UNHa+0hoxH&#10;EzFdgB6Eds1pz3M1v4aku/s6K6rkgDAJHU496q6FOslraH/llddMnuD0PpSg7JFyXvNHi3jrw7qG&#10;n67BrlhapFIkDiUr91mUjr65FdH8G7N9J8QPDNDMmkazAbi0LDIimXnZn1Bz9RXo3i+xtLq1O+E7&#10;nkOV6hiMqf0rl/DmqaTplk+nW6vB5TiWNWJIBHpnpXqRq88OUzjVjSu2jhreS1ukt76aOS+lUhRH&#10;2XHQ81uTONZ1HZcTWulw7AA0xIzx2x1rN8M6+jziErC0bLt4UAKfQYqLx9qH2cmQhISuNg7gjvXD&#10;CLdS1iKLTi+XdHIfEDwvcG5d4Ge4gXpLghWHtWX4Ptby2iW5tZBFJE5DEHkDNdDp3jA31j9la+Mr&#10;oMTicYiJPdD1rdtvDrtp26zjMrzclIhnH19q9j2vJHlaItHEqzVmdZoOtLNYpeRsocxlXC+o9afo&#10;OrX13qUjSl5nYnbzwFFclBoevaRDmI5ikPQclT7V3HgrT9Y8me8uLMqrKFVm6gjrTjGDRxzwsqfu&#10;sy/ijDqlxDDY2UTF1USOsa7sD3qHwNo+nWGuQapPJHbARkSB0zuJr0PQIZRKkkqebLMCshIztGf8&#10;KNX8O2CTyzfbBtY7zGgwVHoKqdVJcqOjnjKPJexm3Wm6DqU63Myo6qx2xheKl1vwjY6npcHk2oEK&#10;HAVx2plrNptrbMEhfzBy7O2cgfpWmNZmmtSIsGAjKnHFclSpZ6F0cTKErNmJp/hqx0jVVOnW8YWT&#10;5WXOQOPXvW0mn6HpOpSzGwhkmZMMWXJB74rBn8RQ2cMkXzmck5ULnJpsmqCazSZNqugDSBjlm9qz&#10;nVmTOt7z6XOuRbeS6SJowrovBPOF7VUn0eG5uWmUiWXPy84xXD6le6s+owrGzwB/mILdF9z/AErt&#10;9KkihjRZbhSXXfJtOcCpVVp3Feadr7lnTLCGO2aZdpkBOd3zDFc/4i0EfbYbjkb23Aiug09/PaZ4&#10;VdIdw2D1/CuT+JPiPU7VvsVnbgAH/WYyRn0rTm5tTajOpFtJXNeTTZ7HRjdW6KzFSXjcZx7n0rzT&#10;xB4k8RXEMqRyyrYxZG7Py59K6uPX/smlwafdO7ySL88ZfDFfUmue17ULS602Wyt4TGqlmCqMjket&#10;dWFnFfEjOMufRrU8f1XxBcyebHIrvJnCcnB+v+FdBpenWE+jW1z5bOdv71mGPm71zerI1jemX7pJ&#10;+71yK1/D+r6jf20tozRrGCMArk4rqxLfLeGxz1oSjKyLnjewtYdJhW1jQNKAyoq8kVx+k6pe6UzW&#10;3nPHbyFfOTrwDmuz1B9SleSK3mjj3gIZpOoHt6VyGspp1iDDFM1xcJxI5+6T7Cpw8+ZWZdSMXFJm&#10;rr+sRzzF7cFEI+QjjbVC81Jv7HSEKNw++2Mb+ao6B52r3gsVUecSdmTwaTXre5jvvsW4uU6BR1rp&#10;SS0FFXXoeo/C3xXjR/7Ht4ZDCkgGCckkjn8K9b05i+jtbypCpYYQBckLXhnwp8uxtJPOgT7Qrk7j&#10;ySa9d8NXFwNMu3aDfcyHI3HhFrlqKzZhB8rsjg/Gng2S5uG+zRl5DlmI/h9zXBfYPs8M1mkaeYpP&#10;mynsPSvoW4mtYtI2Wyq13cbvMG/L46dewrwrxzbmO7dUk4b7wQ9fbitcPV5vdZ2uftInPC1gWP7R&#10;JIzQ7jwnU474rXTS2GkDVCqxx7sxqrc8f1rHkhnZBuJCgdP/AK1aUlw1xp6I0ijH/LNRgD3rpcWc&#10;7u2eheHfFc19ozR3M0txdxRhRIigBQBwD71Hc+INTa0SGdpJ4yMRZH5fWszwnby/8I3dwwxPGZED&#10;M7cb8dcVd8IzwQW8Tax5lysUxTbuxlT0/DNZOmlqKKVNXexyesNILa887dJcMwaRgPlA9M1hv4ou&#10;30xbCeZ5PKGFJbP047CvR/ivFZyXCWFhHCsuwPPtb5YwegrzLxN4WvNJCteIY3cBgmMHB6GiHK1q&#10;byhGSTizn5WaUnOevWr/AIejka/SOM4YsMMTjGKgsrdvNKmMvxwPQ+tdL4RsrF7+4fUmMccUBdBn&#10;G9uwrSxjPVanaXc02o+HSwm8ySRhC7k8cdVFWfDmkQtPPd3ymRlCpFDGfvH61yNtetZR+dAjylpS&#10;I7c8Kvv712mg2kenzQfbtQJu7+MSMV5VAf4QB3rNy5SLuK5T0LwCl3d3sl1NNF+4XaI0+6nYAV0N&#10;0lwHMtrbiSV2xGQnzMPXPpUfgvT209YpNQt0t7QxNshY4ZvRmrc1O8tvKWWEOyqPkRRhm9h6CuOv&#10;VvoVTtdnPXMF1fMftbTSOgxtij449T2FZfjbwp/aGgFmbaCm7k54+nauzfULi4sjFHB5CDnYO596&#10;ja2vLiEx3U2UZRkAfdHpWUaqi7nTTdmmkfLVr4R1Ke9ubexjkO2TGR61UuPDd/aakTMNy2vzzFvu&#10;qB619OiGy0Iv5EInWTPzkfdJqxb+BdLvdMN1qCAKzFnQdCff1rqji03qjVypNvQ+cdf8M6x/ZFtf&#10;vKY45U8yMQjGxW9x/KrOkG78OSxZiMcMUbLLNCu0vkcN7n3r6Hv/AAzY3dguntm2sowOCMnaOgrC&#10;8e+HbLUtNWKGJYreFPvBcbsDr9ar28JaEctOdkeTW15Fd6QsdnFK0O9grNnKHrzXU6fayQaLBcLC&#10;FkVuHLE+YB1Gf61v+DtCsYfDv2eS4hISNpJ1KbWznp79q2fCws101odYgmWAnNrkE7V9a56iSehD&#10;lHZ9Dm9BdtQ1drjy2vZM7Vt2X5I/9o56+wrvYdP03w7dNqLRs2oumHwwIUY+77cVzV7eSJYzyaPa&#10;iysoCxE8oAeX6D1rA0WfXotDu9WlmiaCST5Wnbe59/albS6ZjNO9obHrttq2nW+jQSQW8TyztuDY&#10;xhe4rN8S+IdIVY4Jo4ZFAH3F5HuTXnp1/UruBrePy5ZEUFGXlsfSqd3rk1h4duWl2mWY+Xg4JB9P&#10;rUJyvqRFT6noMXi7S5IXSzZHkC8/Lkn0x7VyOpeMZdDiluJvnkcnCtyFB7ivJ7fxNqttKYbezjy7&#10;bVmOVP4nvUviO31y5kgt7oNNPKASoHK/hWnsnfUSoTbakd5D8QrfVp447qZdsYBdum3np9feuoXx&#10;PHZ2hi02SN/M+dY0OQB3J714XceH9Y03FyYWRccAjOfz71LAmpQWESabDcpeSnMkoyTz2FXOgraM&#10;f1Wonpse1aFqMFxqMj3upQiS3jMmwn5DnsAeprjvEuq/8TUDzyEmYuqFwu4D69q5/S9Lntbaa81d&#10;Xa46RqSSf973+lY0OkXmr+I1S5d1ikDeVuPJwOg9KIUbdS+SWqZ2V94ofTf3scccW5QVVhxkdxit&#10;Xw3rOo3dgb66uiIsCb5VADL2yO3NeP8AiG78jU4rEK7pGQrec2c8/oK6DQNWbUpJtNst0RMJAIPH&#10;y88fhUToaXM3T5D0BPEseqO8kMhYK4Uq3GMdzWp4bu4p9SNxI22JOEPU9PT1rk/DGnx2tpNb26q8&#10;jIZJpZTyq/T61sadamz8lLdSxYjdng//AFqwcLam3s3ys9G1DxA88ltGsDWm0ctu5Zfb0Nc14ytd&#10;UvpA1mieWy/ukPJz6k96vTLkxyhQxA5OOOP6VIuoLcM3yg+WMbu34URqOLHH3Fexxut6LFY+FDNd&#10;bFuChYljkk9x7GvJNMvftOrTLLIyiNN0S9nIPCmvdvFUVxqeg3dtbQEuRkZXkYrw3R7V9N17zL+2&#10;JVWwD0Ga7aUlOLNLOcOY9h8BabY27xzX1jFc+cVlglxgRn+Jce1eiX8+Y1eNo4bZOFUfcfjpivJN&#10;Kvrq7hikgAtI42L+UxwD6j6mu6HlanpixTXElvHFHlgeAxPaueV+YzU5XV9jnNMu9Jh1e9mvfsxh&#10;uCVUY+ZXz29qt3OrWrWcDQRxRmKRi8m7lvTmvPvHlrHY3avI7oAwyF5KKep960LC/wBJks/s1pef&#10;aooE3GQxlcD3zTdNvUKnMpXb0O+XVbU6Ba6hqTZaQsiRDlh7/wD1657UdU0u6s5LK0JWU/NIh5ZR&#10;259K5XW/EVpcaTYSm4kTT42MTMoy2M4Ymuk0HRdGjtr25sb2G5DIphZX4Knnd/8AWrKMLbifKrXZ&#10;hL/bE7ppr35W2yVRGfCqD6VsSadZaFBHqLiHzYhhNyggnHUA9q5/VUuLdmEkp8lmzgcnj0qOTUod&#10;UikS7Z/3cYFuXyd7Z7+mK0ab2HKLWi2Os1PXJNQ0rbBKJWOANy4xntjtU+m6Va+G9MbUb5PNdhiK&#10;NJPuE9TivPvD1vryzXM2zdEj5LuQBXceEND1DxMk0dxd4jUYw54H0pW5FuKMJL3W9CVNcscmX7mV&#10;LSFjznsPrWnpuuPcWkd1GTxwmW5NZ4+H8rTm2895AoxgLwMVozadZaRp53qA9uo28ZGaymo20Nfq&#10;6WtzR1GS98xGlVoTw0jkZGD0B96h0NpEuFnvbpyykrCGOT+NcN4x8bXUcVpBaAmaVl3eacIeeC3o&#10;BUfhvVYdT8RTLueVo5MvdxsRCx77fbP500pWOdye1j0XUbqNrm4uNwFxCVBRRgEev1NWNU0C11qO&#10;3W3voTdAZlK4wvH3R/U1haiItP1OVZJhJ5sYLoWzgg9cjvU+n3OXWcBId6kGFTjaew9/WhJpmnvR&#10;s4nOahLqOjz/ANlw75mdid56IvYk/wBK6Gx1S0ksl04wQXDOmW2n5j9T/StXSodP/s54ZI1uJ53K&#10;+dKcunqR6VaMOk23lx29vFH8oViMZb1Oab5bl80PmcD49mtk8PPaR2s4AGRGifKh7AntmqvhbQYd&#10;S8KLcKxjYKevysnGWA/lXoJtI79JY9SWJCx/dRhc8ds1zOvyWtpcW1pa28lv1yobI546f0q/ae7Z&#10;FKStpuY40iVdJhutRwgZsIN33UHTP+Neo6RcSXGhqzkPekecWX7pOACF9iAK8ju7e9uYpoLNpHY4&#10;G7zMYB9vzq5p2vDTZ4bZ7y4/0RAscJG4HnkAj7xxySaynFyiRPndmj0e1s7W4nuNSkkeRYh+8UYA&#10;L9lArHudRW61A2RhIaYEFCDuIJ6/SsvU3uonh1eBpWiZhiEcBge//wBeoJ/GWnx/6PZNfreTfNNu&#10;h3bWHReOg96mCk0VOm1qzVSSG61mWVLNYYbV/LjTPDbfX9ad4rtdPN1HqUdrPIiKCAgxtPfNZ+lM&#10;bC0knupGWSZtyoykgnvg12ehXlvfaPPGBG5KbVLD7rZ5/wAms9VK7Kg3F67HMeE7nUrW+fUJ4U89&#10;l/0W38okMSern+lWda1LU7q/gR2ht7yWUZigfdgeuP4R7V0E8cqyQss6h4gBFgjCj1PvXNf8I09v&#10;cS3VoJrqeZmMsoYKF9WZjXRGcWZShFsvsn9oW13bLEw+yHd/d8w45wPSskfY7nYlvviKqCzse/ov&#10;+NE0mtaXKv2q63wSDzPKznKLxj16dq57Wpr+HX47oRN9iBzGicqdw4Yn6VDg+c2jTk42R12ja3K1&#10;+YWLJZR4jkbP3yO5rZg1zy7m+muYI7pmJhto4htBGOv0Fc5biwvWht4mQtJhm2Hp26/WupEAWxgh&#10;EMbTxMVJXnK1k1Z3MnCLKEF5ZvbPHdSkSKhZthxyegFdDo2ojTxHHbxxxWSgOI5UDMxx1Lda8j16&#10;+aDX547cARiTny+x9/YV2XhPUIbmxM4mMs9rImFbnzDnp9KHdNGdpR0exa8TNNcB40ZoTIrEbV+d&#10;snnntWFo+mS3OuJGV8lLVQW57+legT+TbSC8l2vLLn5l5OSeR7DtTdBsbWNblJolhkmJ3ys20Ivp&#10;7k1vZGkXG2pHfxw3LeXLbp9mSEMhA5ZR1ase7uokzLbWyBNpUcev8+K0dQWWzuGsrSWORZIyhYLl&#10;Ah9DVtrDT1svN273ijHmKW454zjtWLeuonZbsxrCPTp7aNJWigZBufHJUHoPYmpNdhj0+AtaI0jN&#10;jzpN+BGgHAA9T61JGNPtrkR26rFypkYc8dznvUl3dWl5bTm0jMkbtlQR98DgUKzBNJ26GHpcszyR&#10;+W+8XEg2M4OEB71rBY4tXnigja7SEFp3VMKNvq3c5rqRHo0gght7FodhCk7epxyfoKq3tpaDEdqW&#10;MYmJlxwpXtiraSKtDoZ62tvdT3UJiR3nEZLJnbEeoGfaqY1JbPUmhQKI2iIaQcbVHU1oaylvDo0U&#10;yW7LHMSCS2NxxyR64rOt411KH+zIrct5iqpIHQD+XFDVyeW+xraXrxvtAtba0E6IJG3ykY81u2PU&#10;CpLRr60keVFUidzHiRckJ/G3t2qlbwtpmrJDbtIsSRbd7HcGI6Y9OauS3MNhiGK6klvLsDzdw+ZQ&#10;eqj6+tD03IlFRBbu3kdjeLFdiJS2FOCB2HsKes1mtrHHFbedvkDFHAJgB6dayfE+jySWkq2c8tmJ&#10;PL81Qekeevuaqavu0HWdHmjzPaopScFsmZh93f6YFc8lqZ+9HZnV61bTS3SvpVwzlFG6OT5VRu/T&#10;qaoiaOGdVubjzJyAoD8Ip9qwdZvL+4uX1CKzTghYzDkYUdQM9RnvWWkLLrn9sTTTszgLGkhwqMOT&#10;x61MhuU5K7R3kt6k109jGiKIAvmHHLE9B705NQktWhmkRZIUJUr5hLfl2xXH4iR5Nfjs5/OlG4Sy&#10;P07HityCWO3htdUVxb+dES0UxxtPr+NCVynNxW5rxalDJcI6RyuHJO/YcAD+8fSmS2lvLYrZ7xGR&#10;KZFlHUKTk1wx+JGh2erx6bdyPcNcMwcxnBg7AEdCDWpe6vp1nYE3LTif5RFhcrk87ifTFFnEcKkp&#10;IlS2tbm8mN5ei3QFzG2SoYA4HT1pt1oN1Jp13YX0jTLcorWzBznBPIPqaxvEd1bvZ20slyXEhIfy&#10;gW2Ljg1r+H1ufskclrdGVsBo5JyXJwOMDsBT5ralwqXVmjAu/B76IIr2xiuImiRmPmNxKw/pUcep&#10;SPqaLdw+ZIYTmHb8ob6+wrs49Un1K2nnupElud+xyiYCH6U6PTYbm2meaeKa7EfAxhgT0xQ5c25b&#10;UZPszynXvEH9g6xBJY2CkyA7u20txj3wK6bS9Vhl0qW8higN0Iykhxg4PuaZH4Ku7iBpdZXJVmWJ&#10;om+YknvUFn4Zl0eSKBc3sUjlZo5B8sYNElF2sR7FrVvU6Gx8VXd0bH+0ZI/3iLCgRf4QMY9zVgmO&#10;9nmdYx5kTFVZsA46HFc9I0dve2trBcRWyRSkoGX7h7KPrSyNJdLcS7pFcgxiVTtVueaTg0c+rehW&#10;vvC+otcTzPdwwwiNnzI+Cw65riL221N4n1C3vhBucQoc8Fug5r1qI6czy2l7GfMa3CRJsLb/AFy3&#10;QCuWu/DunWfiuyu5IPP0+NGVrYP8qkjgr7itaUlszpjFTS0MH7NDbyWkGrWkdxKo8syls7yR94e9&#10;X7Wwju5p/LjRILFPLt9rYLMR1J7gGszxZYateWEk4UQ2dtLu3KPugHgZ749al8UHwzYWlo3h3VLq&#10;9vLmDFwf4QxHIx6+9W6bktGYzjy7uxveHtXjkjnguLImdBs3QsP3j5xkk9K2rf7Tbzx2V1pIKyu0&#10;0s7ScMP7o9hXmHnQ+GbywuRdy3KCLfIrKf3bEcBq9P8ACvi03+hJJrUa3KrEVjccKqY5H61hOPKK&#10;m0k+pBKY7gQrYoklrbIySxscKT1+X1NZFvrkFxFPaarbeStoRHFHnAOQT1rb1a1m0/S/tTKYIpJd&#10;sSwpkY25DflVDTvLm8Mx397pz6sXdpP3Y2urLwB7ipSuFtdRbHW9M1kQ6THHHLcW0A3JcfKN4PAB&#10;9D61qWfiLS7HxDaWMjRW8Yk8u52/dUsOM496ybDTtNn1KfWUs5obiSJX2FSgjKjqR6V53az660mv&#10;+I4o1mtbS62yQjDBm6A7e471pHD817G/s5O1me0ataafdanb+dNc7wJPL8phhsckg1t6S9veaS21&#10;jL8uTmT5sd81x2jTXupaNFBNHcx7bYvJIIypjz3A78Vf8Hi7svEllcABrKCHytoT/W56k1HsZdSl&#10;zxdma+jajPeXbyLHANNKMxkTJYbeACD71Bf21rI8uqLAu4HImUnjA54/wrB0yyutJ8dapp8Ubra3&#10;G1mdm/dxgnPH1NegG5X7Clmyxt5eNxCjBPoK7VRMGuV3b3KekwHUbO3nkk5H+sJH31PQEV0NvOln&#10;NFb3FwsifMQijAHtWTqd5Z2dsiAESuOVUYxU9gILplvCwLGNec/eP+NaxhHYXP8Ay7EzXllaXTrJ&#10;C4ilfAxyKsT3FqpRV8sJng1m69fNpkMsU1qZ/LGVYDI5rgF8RQw3kk10k7xxPtaIjAyRT9nFa2Jd&#10;Wb2Z6lJcwFVuJpB5a9M9PrVy21KymuVVJhDLtPKn7xA715voPiNdYvv7Pl08lCMKQdqqo6fU1saj&#10;4duZppJrW48rcNi7j0z2FWooUeeXWx0Ol6xEzPEzhpZy29scAdgKtoyXNydi5CI2cdzjp9awtF0m&#10;O1tWje4Z7hF3IpH3iB61mJ4k1YtPBbQRBpQdqBed2Ogo5rBO6dk7s6S/urWGAQmVBFvxx2OOtc3q&#10;WsWN1c3EVrbJGAVSNtnQr94575qtpun/AGV7gapc+XBcKWbdzskx0FYOm6hpdsdt3eRqTKSqsew7&#10;1nOpbYlPlfvSOiSKy03SJJo7Mjdlmwvy4qGLWtMtLSG0t7ZckAAoMHj1+lLZ+IY7/QbuWJkWGKZC&#10;+5eCAeAa5/UdQS7k/cwY2qcdhnuTWbm2a80nsdZPr39tS3NrpcfkbYsRiQdcdT7k1x2geG2n1rUN&#10;SuLjDr8kB3fderVhq119tt7S4t4/OgjysyjGVPRSPUVXm1B7G+uLa2dJjs80tn5QW7VSm0rIpWjs&#10;tTN1W31OHVllku8wRsdpQYMuBgk+3vWzsabTLNpJUESSMzgdWUdDVDRtRhutS+x3zADbiSRl4HsK&#10;r3V3ZWFwkkUzTxRytuC9wOn4VlzXlawvdtrubVnqEVnbajZxQl4Jpkkil256DkCtrVLi4vdEtJFi&#10;8sQwMgJ77j1qh4U1FdbX7NZpEkxDyskowG7nFVxqq5nhu7jbbKf4emBzg+orRtpim11MvXPDOt3V&#10;jZqJme1nTcQkhAHPJI9a0rq/i8Lm1d7NViZvLjkLZ3EDjPpVSPxkk14ltaM0ygAdOPwq14r02LU5&#10;rTUBuCpHiWM8qST6VSlzuzLTc1ZKyI9E8dPqXiW4+wsljHcblRD9wkLyOfXnitG/8SfYZJFjVgZI&#10;QGX+7x2rK0nwdFBK08yk+c4kgI9uoxWvqnhVmvrmdZS8MaoQSuSFI5B+lOUFfQbw8VZXOm8MQLd6&#10;DADIVby2mVgedwFXZLs2Vi9s6EtKglknPLEHtXGaVBN4avpbu5ujcWJdFhKHoWXPIrXj8UafcCaI&#10;NE0sci7UPBUdD+A61Mm4EzsnY3L5oUs44w7FHRpIxnaQcivP9cTWrXUD9n0+V5oZ+ZwTgqegGK7S&#10;HW477VJN0MRjtsiNhjBHoR61It9ai4bUGZE3KFDFuAR0OKftIvdErlveSOSljvDYyPdGVBcARyrI&#10;PmWTdx+datmL6yubSKRXeG4izFIeijODW1d31le6gvmpGZCfNJH3QR/FVTxBeDTsJGrXLQ5Ue+8d&#10;MfU1Lt9krnhbRGlJeWAljtQFefhTkcH1rYaOzXTW8xlaVgVjXvzXl8dxqjSveeS5khAbJGAvbNbt&#10;hJf33mFmKN5ZJl3cZI/nQp9wftEtzD8WeGNQs4I57CIyzQO0sIQlcAnJBIrD0nSptMvIrq8vMz3M&#10;LhlOcS5OfmHcjpmu/wBR8RTpOtvjfLIot2XHXjimXEdrrOlLazR7Z4R5PmJwwfsAaTipqxvSr3Wx&#10;x/g7V7WPxC9uLwlZYWhkt5GPm2/PoeNue47Vf1Czkt/EcBZfMtrpVnDoORcRn8huWrs/gae11hNf&#10;jgQsAsN0gOGYkY3CnWlteR6lfaTdQuwtbvdA+cl1YZVh9OlcdenKOp2UoJW5WUbGCyM81vBNIpaZ&#10;rqNZFIKZPI+mT0rA8I3BtvG2taTqFiDDueS1u/LAkx2Bc8lQe1djqqi11E6nHukRgFYY4B75Hrms&#10;Xx3caVot7BrF79o8i6ZYGEbhlQt/Ft69fSudS10FJ8ruNsdL0fXNYgzbol9ZSfKWn2JKfw71mfEb&#10;S7rTYr95hJA6lZArOhhcHque319as3Rs0khuYSzQXDBfMTgbveppLnRL6weKSMtb4aGdZQCGPXv/&#10;ADpwqO+pz1oXieW6tY6FJPYz22tTW5Zwl5asdsinGQQfpXDX3iDUrXxVLb6ZqUscQzEsgfJKD19a&#10;9I+JWg6TFa22saQ5Z1aKNgVyWQZwfw/WvKPD2mf2p9purOB2e2LPcDzBgAnAYDrjNelhmpq7OblU&#10;5naWviDxRYzafP8A2hLcQPlo5VkIBburfhXrfg3XbzW4Xs7iMyb1LSZ58sYxgH8a8k+H+qf6BPpM&#10;tjHcRD5medvk3E4BB7fWu08OXz+G7xZJvtCM77I0SNXQk8bCwPI9DU1VF3VtTojTgnaxDqeo/wBg&#10;ytNJM7wwSeXBGo4LDqcdeRx7EViWl5pdxe38looaO8AkSaU5aKbPOPT3HevR/HcbTa3pqXGh/a7O&#10;dQmfJDeWeuc+vpXH6zp+mabfXE5NrO5nHnWiAowHQEKeSc9wTSg1axg1GLuddpWqWl54WgsJjFdy&#10;KMXL+cQsik8njlSDXM3viS+h1abS47eaOeybbHNbgHEXTL/3hjvWT4IMn9qapFapLbrOzRmKbllb&#10;tt7gZxwfWpobG8j/ALQ8RLqUKTrGy3MCqTt4xgt0596apqLsxVaV3zPY14/D+p2umyk30dwly7NF&#10;PE2VVmByGTqM9KxvBln5l0IJ2VRASjQqxUtIDzj69qv/AA31S6m0+Odrjy4pVco55UkdjXU2umaf&#10;rEUd3axwwyuTgQYBdhzkCio1G4QcYyVyhrlvbM97LDEHuLmIwTwsfv4Hy5HTI9a5zw7cahaavb2c&#10;0sFpBFbmSEOMswPHHtXUa9d6fDqEtheXEvnKqKiJGNznGevXisGPR7bVruyvtPugJ7ZirMwIMiE8&#10;5HcisYu61FF3nubsmjO1u1jdzIrS4dJFUBV5yAexB9a52Uy6aZrtbBlsV1AC4gTgSLjDAbeQDmuv&#10;8SWUjeH9Ou3vFW5gka1nWNSGdD918emKwJbe70lLazjurd5JVMkbyHBcj09/Y1oouxcW032Lur3C&#10;W1/aaMoUW7xCa1mzk7Oozj8ua2Yb6ezjFq0b5aMMsqDI2+9cxYX1rrV+j6hbPFqNnGyI2cLtPbOM&#10;EVat9SayuxJNJKpiOySJOynuexFcmIo7HVRlbc66yvBPpMiO4Bw20t0JFZWhXbNptm8UYPl3Hmde&#10;QM8/ypmkqlvpl61w42Ox2SKMhc9CRWNYa3Y6VpU7SlQ0CBSSM5Yt29iKyjQdrCqYiMZNne3mrafc&#10;XLRAq9zMd6R5wd3cD61434y1ZZNdbSLeNE8uQqhAwcN/DzXO6z4svdL1U3LOk8LyNJBLFKcx57ex&#10;FY+la1Nq87DUd0jN/wAt/wCIHPBPrXtYbDciueXzzrTXYv6EFiYxlVjIUny48/KfU1teNNBvLzRo&#10;boxuWkUbeck/Su9l0XQ/tr3Nqy7ztBJGQBn8s1u6jFavpQXyyYlAGIxy2P5Vx8y5uY9GM4xqe71P&#10;D9F8FX2macNSuhH5iESLGcEfjXp/wyni1LdMltJZ8FJi7DDHH8qsJGt1Hj7BGYgQCnmfMa6LRNPl&#10;uNNlhjSJFCnaBxt/AVVSpzvUzmr2S0Zd0ZbKFGWfy3G9vkC7s/jTNU8TrY2rW8NrnkDccba4wXF7&#10;Y6m9iZmBC4znk+1TwWP9pWs0nnOMMVIDZINDTRhJSjO02bNnrGfMRk2MSG3c8+wqp4luby1tslpD&#10;5g+UhugNZGqa1Bplp9jfE9w4wu0ZI+npWdoWoaxPC9q1mZ1BLb8ZKqT3qkrak2cXsVtU1qePSxGL&#10;RkjxsUg53n3/AMK6nwOGk0yR9Yv1imCAiLcMMp6YFcRr+rAqli9oS6SZ4PBHfirGhpIL0NeWs8LP&#10;zHkH5h2XH9aJ2aFOnJfCju761sJMXLqZWVfmYcBfTmuW1driELHYxmRD9x2XaAO59619LOtXd59l&#10;SIm3UlnGQqpn+farzCOMvBPHFPPuCqW+6oPauZpp6mkZu1pIxhbb7BJb9zMON6IpG7ngVev79maO&#10;3txl2UfuocZCjsT0rK8QXeqqk1nBYwlsH96CSVGfT0rP0KSewtzJLJH55I3ySnvnoq96zcbanTCL&#10;UEd9puueYu5s23ljasa96wvGOprfWghhh8l0OXLdW981m3N2sl1Hc7SyJlps/KCR6fWrVzeJqtiJ&#10;BBCs20gxq24j0zSTaYKfs5Joy/DFrDq9232pxLIxwME5at3xB4WuJHV4HEEZGAFAVfxq74ftYNIg&#10;WZ0zcsu456g+lXJ9VWTbHMZXeY4iiGCF960pz10LjXUZ36Hj2q+ErKO8mubiZppYjlIwCQx9x6Vm&#10;WNxBY6kf9Bd2kOPkH3f/AK1ej+I4phLstpAjE/M+Og71ivotncXENrCjSSyuCXI5YDqeOgrrliVb&#10;lZpVpwqvVnHeIrkw2pZYt8kg4x0X6/8A1q4G60nUbkm4EEjqzYDY4r6X0jwjo11qBmvXVot+yONs&#10;hd3f8q2/FGl6PNpc0djZWzrB8kbxIFyccnHf61ph8RGmtgUcO/dTPlh7BvD01vcLeJ9tGG+Q/wCr&#10;z2z9KvWgiYtqjHdsOSS3JPatbW/Ct3fa2IVUxF25klHH6dqy9Q8PXFqzKscklvGf3jHhfxr0PaQl&#10;bU55UHze6L4EluL7xFM4ebkZG3oT2r23w5domlJZtIYWGfOeRvvNn9K8f8LXUemb1t7eaWRyCNo6&#10;Ed89q6q3tdUkdZ3tWTzG+4CSx/xrLERvocvspOTaR1V9JNPcyWunbzCGw2zo7fX0rC8XeFG00g3U&#10;sb3Z/eP5bZVOPWut0y5ksrSBmhVQHBMTDH51nePLz+0fPmiPnyORyq4VeK5aE3TlY6IXvax5Hu3a&#10;rBau+I3chiBnI9a37FdPldLa2RHcS7d0npXPz27Ragzu7K+CMquSPatKxxpqyZg33DBTH82do7/j&#10;XsPVHPUjKMtD0fxFeQWSWDJtWLyfLlAHQYxkVyitqEdnLcw2ge1kbHnSghU9x/OtrwzNpkayXWt2&#10;9xeMiArATgfT610Hima81vwwJJLVbCztwRDaIvAXHU+pqY2Kp8svdkeW6HY3Ot+IfKhlNxAkqtPJ&#10;KcCTB4Fd7488JTXqGa4mVXjwso3ZOT0rnfhtY3VvqlxPEwURnLR4zuz2HvXp+q2kFy13breRvK1o&#10;J5W3Z2gc8+npXNV0qKwQk41djw7TLKw0/WPJu93lRkhcfxn61Wv7hYdXklitdw+6iY4q34u1SCHW&#10;EkiUTsgHGPlH4d+KyJZNQ1Em8SBo1BOwIO/tV21uy5xfM7Eut6tPe3VvFa2aWgjQR4Tks3c17H8C&#10;fA9xJqJ1fWYsLbJuhVzkAn19681+GNvJN4wh+3WaSyKMIjDG0+pFfRqX6W9wWjuJGjjT5oQAo/8A&#10;105MwnJR922pn3ru2u3F5cXpmitDjD/dI9AKu6jqFvb2yyAB3kYABRzg+tYPjLxDZ3NiVc/ZJFXe&#10;sW3qO3SuQ0rxxb3qjTbopBGgOJhyz+n4Vw1qT3sVzJWl0PabC7haTZGE81VG/eRVk6jZvI6lGkTo&#10;wU4y3brXnPhq7hhV7WO5DtNhgzNz+FdForD+02aWTKgfKT3NeZJu5ca9loy3qml3EsitcsFhR96x&#10;rwPxrX1DU7dtPaM4iAI8tF6yHHeqF3eC6nWNJA7EcoDyR649KoXMCwXTNdSCMbdwOCS3ooqozexd&#10;/ae92LsFxLK6I5fyWOZCO7dh9KfPNFMjW74jiLcnGT+HpVA3V55aN5Ui26gqSvYGo9GMjy+dcgmI&#10;P8q/7PrmtU5LUizWtjL1ezaw+03VvANjZ2tn8s1wmt+NdYvLeWyuJ0gt4z820DLAdBmvZtddtbhW&#10;zs40Q/w5wqRjv+NePeJvhjrVxLdXEDMYUbLsOjsewrvoOM/iOhUFWj2ZzVz4sk1Wxe1jdw9uw+9n&#10;7vqK7z4UG08ReH7uwuWW1tbZ2YiTJLN16/0rm9E+GOp+fbzN+6kLhFjOfunqW9q9A8IeDP7E8QOz&#10;XTpCw5h25BPrSqRgnoyZ4fkinfVGBp09ta+JTssja6ayeWbqQ/PK56fRah13S4rqUWsJDANuUBPl&#10;I7nP9a6H4hE3pa2isi6x8h0XgEdAPes3w/pOrarYut2ssDt+6uJUPAj7AfhUSWiY3F35l1OQ8X6O&#10;t/NpllZukZ8xEiWEgs8meP1rrW8N6tpd9Hc3zILh1VZIhyVx2z2rUvfD2m+GVtLuC1a4MaEBjjcj&#10;djWnpeoWeoWrfbtQJuCN2wKc4+veiUmkiJ1LaPUwfEF9DpOH1C3M0ckfAbBA98f4Uaa9vq11bW2l&#10;xxwjaDJIY8bR6D1NRaroLav4ohaa4C2gHy7jyQPbtzVq0bWdJ1Zrixh/0HhXjAUbvpn+dGnLuTJN&#10;fCyxq2iQo+yOE3LleSw6n1HvXKahYyp4ltLiytl/0ORGkA6HPUD8DXb3tnqNxdtKWEVv95I0YliT&#10;6e1K9vJp9u83kgySgbuPmNTGbRd7LU8K8T+G/t3jd7Zc7JJtobGAM+/pXe6V4KsfCc8V9cKJJZD5&#10;UOORkjBJ9sV1jnw/duY5IzNeDMcwQYQN2wao3jiRoYL18iFhhmJPy+g/DitZV7xsFSsntsL4Y8nS&#10;5riae3jusg444x2q/OIbyKForUI2SZB13fT2q1rg0mDTN1kxMY5IXqB7msjSdaWzuFtSd0T/AHf6&#10;VzN32MVN25kaOqXU8Vr5AjVFZPmIHaqGjW8JHmGQ5xxWtp17aalq8cF4qpEOWJx0HpR4h0+BN8+n&#10;OEhclQoPJA7mlpY0jNTVtmZdxcWunXkk9wbm7iyBIY24AxXnPxN1zwtqV1FDors+whpMrg7vTj0r&#10;vfFkbt4Qe1t9kS5HmTY5J9TWDp3w7hfRo9VbbtKkZ4yzDvW9JxSuzSHfmsSaZINQ0jdDZvbQhFGS&#10;Mnd6gfWk0zUbnUNajsXlL28kw84hCDHt+vY9a9E8Pm20+1g+zWxuLeG3AcbcEtjBB9azNGTR5L26&#10;mjMEMnLTK5yc9sU+ZasXLHldzhPEehTeKfFa2tpE8UAJD7ukmP7proNY+H+hroKW+nX3kIxBmLke&#10;Y7Y5H0zXU6fMGFxEiwukmAnPzI54BB7Vx3jrT7nSPC2oaneX26dZNipGwOT247DjrVQqSkrRGqsn&#10;ZRPONd0mOy8AT/LvSK9dYz6qTn/Gj4X6lp8OkyWcUstxeySbRCEPyJ656Yo0a9vNf8A6xDPJmO0l&#10;EiE9SCKytN11bLTlsbC2g098bmYkbpB/eyefyqLN3iycRrBNrU9mvNKsU0EERGa5uEwD1HPpXCTe&#10;Friby7q1liMcMwV4fM/eHn+71/GjQ/H1tbWURWOacwqVRZDyW9fYVni5m1G+i1CSeOPZIMt5mwYz&#10;nGamnzK5lCtNxsz0a8tdNhhklW3UWnlkDc2Fzj9axvA97cW9/LcfbQgP7qGNQf3gPf2xVzVvFui3&#10;OlPprLGzW8YbbHh1/E+9M0nTbjUPDxvkmtAsf7zZGcOoz8o4+lH2XccKsZxszsNO17UrKz1G1Zo2&#10;nnjCqVXLR89R7msHW5dS1G1fTYoommghzMQ2SSe/H8R9K0/OitlhWYhWuEPmyZ46dM9c5qosNvYz&#10;iWG+gR3IeUo2Qi9gfc/nWETS6R5L8Q/Cer2ejwalqU65kGI4F6gen1p/w0+32WnSQTbIoUTe5bjJ&#10;/h/EV6zLeafqVwBcaY9wRL5UczD93nqQB7d625dF8N3kkVqscMc7kySuUwEA7n+grq9snHlkim6c&#10;laSszl/B/h+1hs4dUkm825kPnGKRsq/pxXQQ2qWEKLNCsjzM7s7D/Vjrkn19BWDpmlj+1Ly7S4b7&#10;LHceVBDuILAfxH0X0rsJrkalpUlvu2iEHCjnaPWuadTldgT15W9Dmbm/t4by5SJVjXaFdv7hPY/h&#10;TIr5JLmOO2LMQQoCoSMeorGnt7r+2W0t0JE2AoI3NI3rXS+GZrfT5WsY4WivYX+eQ8/MOwHam49S&#10;JU7asux2CNGXa+lS8kJKljjYo9fSuM1rTtYaJ3iknuUjkaXzAuVIPp3I+tekWC6VDLPeNcLdTEhX&#10;hx86sx649PepdX1rTdFSeDT4XvUuoNkg2j922fX0961pu25UJRj0uefeDrS8+yreMyr5qMRFsyQ3&#10;rWLY6Tb/APCVm/1wyyRI5yEHyqP9r/AV6XpBhfTp9Sm2wlHVVVPfuB6e9Z2raHqGp6lbRx30EWmx&#10;tvAWMAknrk9/xqE7tmsGlc1tKu9PvtLltbexDpIP3ZC42jtiuHuPDWpW148MlxtiZ/MWIAbfbnGT&#10;9M139qbWzZVtbcs0D4Uj+IHuasPcQ6nqTJcJFbwFgC5PAHt71KfKxKrpY4XT9OMlxNJN8q26bxu5&#10;MmD2H9a3tJ1ywumaaW2aziiKruRAN56Y+tbE9jpbymKGQtsRkjfoSB0X6VmNp1v9m2m2klulcYJb&#10;CqfXApzSkibxktyaaz8zJt5ZOWzhmywBPWshnvLTUmsopXlVn/dxdRx1Y+mK2ft7W8MkTbS8QIcK&#10;MnJ6Vu+HJrOMC88mMT7cI0oyTnqfqKzpe67SE+VfEjkha3GrahslnaKFH2yt5e0FT355xVzVdA03&#10;+zodPsXW4kso2OTzvHZvrWV4l1YRatdLA0yjzslm+6R6KOp+tWvD9yg8RwJeK0aXcxE0xPy7ccBf&#10;pWlRtNWKTkttjndKafRxd3WpWUklzcErbMRhYwDyfpiut8P3klxsupZIlhl+8E9R0wT2zVfxt82m&#10;rptqommd3MWwZIjHVj9aw7bUDJFpemsYYraNkMgUEs7ep9PpUTXMrmclrzJGhLo9p9jvb0W7NOxZ&#10;Y4wOGdj1b271kaJbXGi3jyLD9oRlChUPRs9Sa7XxVcXEFnLDbwkRGIzSELgggcfpXC6JrElxBBDY&#10;xgRJljK5wAx/nS1asOc21rsd3fPM1pAkYYy7kYnHA5zj86vxX9qurQrfR/aGYnKkZUHH9DWF4g1a&#10;+0Xw/awixVTkOsj5Z58nqR2ArAj12abVfM0+F4kDACN+Gz/E/tk1dvdMbNrRHW67dGe8e3WQQwwD&#10;Ak2hOfaudvlubN7mQ5e1aIDLHGQOfzq/LDcaqI12LIyNuZAeCateINTj1awNlcWa2sioAIohlY9v&#10;Awe5PepSTRaWmqK2h3v9raOxkhjgnUBI+Ms4JyT9BU11Imm3irEWddjjP+0MbR/M0mkaWV0IBUkW&#10;dlVkf1XoAKwzaaneTFWutybiCV4LN0/KhQHyPZHX6dqMvnNcRybIpIdrKOWx3+maq2+tQ2vh+ezX&#10;J1CcksCfuL2A/CqHhy1ubW9la+kzDDE3lKB8pbHcVRgsG1LxDFLCHZGI3FjgE9qOUFTa0bN6GG6u&#10;dLtreR2leNCEyfuL6VvaWotCC6okscYY5OSxxwtZdzKDbGO0dQkUvkrKP+WjdyPaodFkup7y5t0L&#10;OwcZ28/5xRsxc3RG1dXl0phaaGJiAWmZvlGByAB/nNctPa3Xmtqsjt5p5CqfuKK0NRtbmSKeRbos&#10;sRLKjdSB1qvp91HLbZ53s4UrnO0D+lORC01Zna9r18lgzQxSM0Y3knOQM1d/taC8023usGczICFz&#10;ycHBJ9Oa14ZtHurKaGS1824ZgiBRkAZ5JrnG8L3mnvMsUB2FiyZk+Qc5JPoPao9kmron2UZaxKen&#10;+Jby1nktrlT9mi3NbjPXJpNRurW6vEQgGZyGEbdPyqwNLkvBOsMf763QuJI/uLxn5c+1eXeJNT1R&#10;9YFzYRtEwQIrMd2D3OfWpVByd0Jwn0O61bxbb6Dcz2rqzOowyI2QD6c9K1vD2s6NrV2A8TC3lhyy&#10;yOWYPjoPbNcPpt54V1XQpJXDx6pCwilWTB3serZ/u1p/vdJihlt4beOGKRFUJghh3Zj1NPkS6ai5&#10;YrW+pn3Hh0WHilNRlt5JYxOFLKM5/wARXpmvW1ldLBYl0KiNZVlP3W287T6fSq1prGmakslktsfO&#10;3FuGyAv8P05qY2pmW2uYJFxaqS0XXcT97Pr6VjOpzbnWmmk0Z2jR28dxfaUuDJMTMM8qisOMVe+H&#10;1neQafcyTszLbR9fQdK0hpcFrJBItiqSSZLvG53AEcfUYrA0+91TRr/UbJSw00DcYyPmcDrzUp3Q&#10;nrfQ1ZtSgtYftEcfmITiVQMc961bC902505b+3YK8mBIN2Wz2FUbe60zVdGij0/Du0peRZFyEyOm&#10;e9ZenWMum3rTxgTKFZ0jbgZ7mk2iNI63Nnxdp115aLa3ku1WDF1ckHH0qHT79UtnjkUGVuruclz+&#10;Pei11Ce601LS6jNuAzfLnlieaz9Qa30jQt00Es0gfG4/MxY0b6ESqKxna3pDSancantfzUhDBQfu&#10;tkfgRir1pfWBktzYSQSStGfOjxkKT6n+tWLGdLxDIGV42GH54xjpWO+k202pP/Zs0kSRx7ZIycEs&#10;e/uBWilfRijZrexUt57u+1W72XrNNayBQig8qT0JrrPKeS6t5Fjt3jgG+RpTwp7cV5L4hQ+E9Yu7&#10;2fULmWV5FZRF0J7k/Sus0S8h17/iYQ3pbZtJjJKqxxxxVTjbVCg+V6nV63psHiCymt5JJbdX+8I3&#10;CiUdgR6VyWu+E9H0jw5sg+1S3M7qiLAny5z/ABN2FdJJqVo19GXk3SdSvRc1Y0zUYhdDb5MsJY+Y&#10;rNwR3x6GiFRoPbdOh89ax5+l+JZdMvt8qSSCOWMEknnjmu0tVHhu3uDDcRjaoaO1lfpnrj6+lXPi&#10;c3hzStWa8ureb7ROTJb3CLuEQHYnua888YLFrd/bXlhqK2lvbR7o0lbJV/r611qi69rbA/eVoHpk&#10;HjCPWbK60dtSP26GPzLWJlKl3IxspfBd1Nb2OlLPdvBOZTvBODjdjDA9BXj3hTQ9e1XWIpLUStck&#10;hhKASVwfvZ9BX1V4d8Irfr/ampQW000ESxvFjIdx1cGtXgFTWrOmOFcIc1RkeqXVtF4iS3kkRTIG&#10;EqQsGjKkdM9wazzo9rYwyT2dmv2W4l8hvIUjzR1+bPv3rr73TdHju7JP7MXPlbWwPu89KuzS7obK&#10;xhaK33XHlLGQMquOWx69qlUooy51FblGCxZ9Che8u5ISUaDYoG5E9M96xtQgh07Sbm4tJmAhUfKe&#10;SfTjtmtLXNWsLQyWkbMwXoM5O7OKr391pUnhqe3kvYg8wCPtPMjN2NXyK5jOvzdTjG1x7t44kPns&#10;xEk+04JUc4+ldFot666iZbiPy7GVT5aKc7SBkE5ritJ8Orp0l7DvnN1lsKvR07fhW5ok0vyQahE7&#10;Zg2bdp47Cr5eUOR9NTo7OHzA17IDPBMBhCecE8UsV1DpTNFOWRLfJhX+ENnkH8KW3kjs9JsoYTsC&#10;SFJA55wBxj0rl9RtTexX8moXDx28EDSKQD874yo/E1lZSYat8qN+48RxXMyJcTFE3iQqOQR6Vi6z&#10;HBcXFxdWMW/zJBIXI43DoT7U3QtPa+VBNb7cKrbm6bcdPc1ieI49esdQmv7JHdYgXkjbPlFR0BFE&#10;YyTK9k1ohtnJq2i6h9unQH7RJ8m4kpKc/e9ufSvVdLvktdGnbWXEJRfMRFkBIc9q8Gu/HF1qN1aw&#10;31r/AMemxlSJvkUDoDn3pBdeJNaO2O3ZId+8yyNyxzwM9q2cJNENVJ6RVj0jXfE2oJNaNay4n2t5&#10;cZ6ke/r1rj7/AMV3emarBFcqWfzsb14IPqMelTxSag2qvFOIUkghVW2sTz2wT0qmljpd9rht9SvI&#10;1eJw6IW+8vU4PrXMqb5tRww9tZM6PXNYfUNKlezmRHfDhHOBI2ecCvM9Z0vVYdt28kQBl4VJNzAH&#10;+HFd+dKt18RWWr6Pdqht1cssgV4xhTtBB4OazdR0S8eGPVdQkERuZN6tDFgI3UBVHpV00i6cIJ6a&#10;m38M7PV9PtJnuNNt5471DiO5LAsR6Ad60bmw1Jtbtx/Z4EM6DakZJwAecfSqnha41JZls2FxM0KE&#10;xmY4Lk8k+3rXYaXrkzWHk3CI8sxMK+WcMufQ/wA6qS12NJStK7Rk6poN5easfsrmDywNwTk7enJp&#10;/jjSIdFhuFtLXzDGi+bOeSeM/L6DtXT6LdW1rp1xJv3SFPKcDsR2qxYXNpqtt/Zl3GkXmnqTk59c&#10;1CaW5LqK3LY8bu4bi8lto49yuV+U46Z5pl/4eW3ngS8v3iieAvMyoWw2eF/GvTvGPhmzTQYp9Pk/&#10;0i3l8tHHUZHU/lXAa5Za/Y6N/aF1KJpZ0yiD7zH2FHLZ3Q3t7hoeFNUih1S5ms4rUQxRqJInBV04&#10;wSp/mK5zxZ++cpI5ggaTJlzwik89OpNc7Bd6pa+RfX0LRxAEFo+WA9x3rqoLu11HwtaNfS28CyMz&#10;nzwB06UWbdyXTkpKUyex0nT7e3guNJuI7sHa7Sg4KBf7w9a66z1h9PH72zWSK4j34Y5K46EfWvMp&#10;vEUEEaG2t5UnciESRLxsHUnPqKua1qM1glktndSNviH2VkbhXI/iJ6Y5zQqcr7CqSm/Q9PuvEFne&#10;aamoW1vdRiylWUFhtXceCgqeLWILm7juILl44Z33OSAfLbuCPSvHfCfiTWlVdNmdbmxkk4Y/eXnq&#10;fUCuhn1GPTVWOQl3kyXKHgZPb8KyqOUXYlqXU9Mh1DR913A+yaeMiWOPja6YwSufzrgNZ8Ow6h4q&#10;vp9OuWitm3MrZ43AZB+h6UaRq8FzfIssIRpYzFHJjOR2zS63qLW8MVmsDW0yttW53HbID1Uip9o7&#10;DTlF3K2m6xYWeny6DJdlNQvG2qHzuQj0PcHtVvSoL6LQoLeEmae8uDbo27JRvQjt9a4/UJo59VbZ&#10;9ma5tx5rO5wcDpj3rc0PUL+704sVNt9pVnDqOQw4GPTrU3sUnJpysdV4ekv7eExRxrJNGjrNKV3A&#10;N3Aq3bx6jDpkc92PNFxEZMA8oQSMfWvPdJvr3SbhbO2nnQOzeYFY4LEcEmu00vWJGAhdW2mJsyN9&#10;1M9TTjcXnYXW/G9xavp9u1hyibXZF4OOmfesxdSvrdS6mSHzuQv97NdRcWaXmmedLbxyWqgJ5y9j&#10;9fWn6fomlTaQ1m+8NvJLnO4emPb3rVQUg5YauTMGZnZTd3EqqygNgn5mPbHpXWaRqENxptxJFsil&#10;WMsqgcq3GWx61kW+n2k16sv3j5oVPQEdiO+cUk81vBq81yYXiPnAYUdj1GKtx5UP3Yqx013rF3Na&#10;pLahVnZt0gz8q46Ef4UllftcqA9ok1zcReZvHBVt2Kx9Qdriz1jTLWcZhxKjIMM2OgFTeBLO8YoZ&#10;GIZFBIkOP880Jc24qd7tpmtcaJNeaXcwmTZKCGXI+bPeuJ8a+GX1TwlJYXiAyiLfGx7le9d9qN1f&#10;2szzyNsBYFzj7wzyaSa7h/dgFJjHxGmfl5OazlQg9UbxxT6nlB02O08MWseZWjhcMR2BGCP1FQ3v&#10;kWtwXPzWU7q25l5Xdz/PivUFs9Kv1uIGi8rL7mH8Kis++8O6XJpVxp8siMJH/dMnUjt+VYLC6nU8&#10;VTknzHkVzYTXwure1umF0XBRdoCq2cZ/WvKfDVhd2HjmS11iCRLmN5FkXbtyR16dRX1DbeD/ALJB&#10;LHazuzs25VVMsSOrZPT6Vh+NPCa6tbWviW1tYf7SD+bdYTbvx8pGOnIGa2w9Pkuu5klTUk0cdo2i&#10;yWZvoY1t0SeNGh3EbTzkAntmukWzNpHarLiOF33oVIJU91zVG9s7y4sH0wW/lTSLvCNlQyjpz2qX&#10;wjMbmzMd9FKsTFomST5tv41zT5k3cJKTlzdjoNWhuIYxc/2i0Uc0AWIMGIDjoT74rnPEFlceK9Gv&#10;odPubeXVbExzwklQQw6jPUE811UUwttCe0k8q6g2hELPnA7c+1ef6fdHwjrAhvITbXMhZ3PMizIT&#10;xz0/Kqpvqjmkve1OTvLPxVofiC41p2KzCNZBONz4THRveu9t7iz1wWi2MhtbbVbIvqPy4CyE46fX&#10;mty68RafpsRmkhS6tb2Da8Nzk7MjnB7Hv3qhaWlr4u8IW09mEtryzkCusB2tPETz0710SlzK7RtC&#10;UWuWxx1v4WvPCmoS/brhZNIZJBHdRuAAzKdoK/8A1utWfChutLsnX7YLlRGJLcE4YH09iPauz16K&#10;zutGfw/cRybIlwEkw0me1cDp8FjcGdo5JbhLEKqDhHiI4OfX6VhJ897mclzT0RveIorPUNc0WQzC&#10;O5u9PMqSBCGVh6+1UtDtCtxG1xc5VNzSRA857OpHGPWtL4iWj6fLo2pWMjzw2NvIrhWClCRwR61l&#10;6FcWOsalaLFdG3uoVE5jWEJuz94NjgqalJ8t+hMUueyNzUpNPzCbS6gSaaIxvDcyFCjDur+po19r&#10;oxaSU1VZLhQfOtboI6SoeAQw5B981zfjrSL23uTd28m+xfbJFlQyt2x7HNN1m6lZ7HT7e1tjex2g&#10;miM6kMwJO5FHTPtXRSg5WsFppP1Ohs74aKJZtU0y0Ub9kbWe5XG4dwSVYfSqc99ol9rAj8u8Qlf3&#10;RZkw47hW/oaq6Vrl/cQ29vrlvItgBtjkmiAAb0LL2rZ1RrK3LHSUjmBA3QTKG+qqen0IqpUW9GU6&#10;rhrLc4rXPEP2G8vdOtZZZNOOG2/ddT2YD1HQjoa5rxJ4hlu5LeOONo0MQWXH3SCetXviJHcxSPNF&#10;HuVhyccr7Gqeg6bqOoaSrR6bJcSRKzKUXOQRyPcd/auunQilc5qVJzfM0W9T8H21/aNBYz+ZdvGj&#10;IpyBk+9cz4HY2PiFbC9ma2WRtrsy5VSDwT+NddpPijxAun2ujPpaNd2smLW524coOfLb1x2PWo7f&#10;S7htZS/1KylEizFnXZjAJycGt4p8up004y5720O6lvfscn2G7Cqhk3FV4Y+1OfxC8l2ltGxhiBws&#10;arx7ZpZtH8y7+3TO08incFAO0D1JrUtdK0+V1vIZwZ+42cLXju1rstxpwle9ipZ3WUuSDtJ6E8Zr&#10;Z8OLf29t9pExLNyM+maqw6Tbrfh3uYxETuJbgH2rca+s4UK2myYBfm+XAH0NYSaREnC5zHiU2tkr&#10;3j83kh+Ug5J/CszwjqF4dZZptPxbNEfMxIR+NdBqenW93IZWjVsnO5icrU0DWNonkxfJBKuwuoyW&#10;bt+tXGppYdaMJq7ZwXiZE1DWT9iifjltzYxz2rW0ObVobhIoSWt41+b5uFB6kitS98NrLex3MMMk&#10;/ltud2G1V9h6mqXiXR755UisVeCNhufk4x17dquUlJWFOMZbMSeDR01+C/RjMo+ePjO411+tWl/c&#10;S296skUeyMSEogLBOv3u1edWsCRzMZ541kjUkENjb74qOfxZfNbzadpjfbFI/eyKSo+nPasnGTd0&#10;RzybSOxvtci0+L7R5Mhll4hZvT6VRtb6bVGNxNCIRHJu4OC31P1rmYLm61LSt90uxLbjzM7gMdAK&#10;w7DUtYF5JqV7DNLpyHoQVST0HvS9jUbuUqStdHqel6nYyeKbKILDDE2RKT95vz61ieKYYbjxFJ9h&#10;XZ5WSXxhcf8A6q5jVdVsXC6lFpVyJGUNBvbCj1Priuq1bULKTQNPumLpI8Cuy+XtMjHkn3FV7CUd&#10;WaYb42nsytZvbCNoLhSrODhieMY7+lZourHRZXuLO9F3MxzJ8pC8dBzUHiPUoYbaPbIV88BsDufx&#10;rnW0m+usNHKxll5KHAwPf0rCMPaJvY2q0mlyx6nUweIVlH2y9vJZJm+7ApwoHp7Cr2lyalfXf9pM&#10;i+SgwioMla4m18IiynDalqaW69WO4tXQ2viOx0a2ntbG6+0J93cAcmrpQUHe5yTpulZM24LO6uZp&#10;Z5pGEZB2q3Umq1/qsemn7PEVDnAeRTyB6Z7VgxeILzUJHkWOYbRxtGNg/qTXO6v4msLe2kgmtne6&#10;DfIRyAO+71NTyTqO51Rq01Tasev22qQwaSjBwpKlsE53e1ZR8StsFxb4jijfDhu+Oq15tF4wh/s6&#10;K6lYK4+UrnO3/wDXWRd+JJZWLWmUB5IfpTp0qrdrHktt7HbeMNSvL26juIZkiafAjRACFPeuyl0e&#10;2v8AQ7XQ7mZRIkAZY4l++T3Y9Sa8MtNSup7+EySFVVwxx90V6xoF5ezSK8LeZcOMGQ9Meg9q0kp0&#10;2ilVqxmrbm5b+ABoiLKrLOWG7AUce2a3fA8U19rwupbQx2cC+XIMDJJGOKTwppupzTNdXt03lEEB&#10;A2T9Mdq6212WBDQkbBjJx09q6FWb+Jm8qzlHXczte8LRXd95SDIC5AIwoX1rPudH0200u7+USeSD&#10;gEAJ9a6psSaqLiW4eMsNvTIFcZ4o8yG92RWT3MTt875IH09KqM02bwrSlbyPGdWjUXkzGMHcxKso&#10;7UeHdGuNVuWka2MNohwJW+Xc39a9I1nTYrVFlmsklLrlY415UH+dYUnh3U3tTd2sgghGT8vJ+pB6&#10;V6cK8XEdRczvEgY29lqEcH2NLhlXBJ5BI9a0Z9VvNTVdN+QEZAt4I8LjHf8AGoPDXhW41dpr6+vn&#10;YgEFVO1mP16Cuu0lbLRLRIo9KRmc4aVMk4+vWoniFHYw9nrfqYmiWd7ZwyaN4ds1bU7llae+kGFg&#10;45A9aXxD4VvdPtLqC21J1imjQXci4Jc9Qv0zXY21+o0q6vo4ktokyCP4iPrWPF/amsSC4a1kiswf&#10;lGNowO5z2rONe92axduh5LNoPh/TrwTXxmljyd8jDBZsZAA6/jW34A1XTbq8uVuLdI5I4ysSeX8u&#10;OxA9a7zxH4JGp2MlxDCru+cADhPfmuR8DeGL7w74ugnkeM5BURMM7gamc1ON7ir0pOPPFmDpEdxa&#10;+MjP5Bhww2q3BY+9eqWsE1xaTXNyiCHO47f4m9K57xsV0u+aSTTHeaRx5cy9QD1BHoK35bie10y3&#10;WFmcDbhSuS2e+PSt6ck0iJwbmpJbnOa/Yx3ejz3EKbfMyEjI+cDp+RrxHU0bS9RJdQ0itypP6Gvo&#10;XxZB5GlDMUiXRjLtJtwrE9B7V4TJbw32vzx3UirkFhnoSK1XvXNG1yam34M1m7k1eGaTiJjtwOgH&#10;tXqkty1tvkub7yUKfKy84rznRtc0nRNJkgWBJwekhHz59BU2peMm1XRorVQvD8RquNo9z3rzK1Fy&#10;loiKcKa1O78FyPd6kZYzMkZf5pXc4I9K7W91JWvlWaNvIU8Mi8CuQ+G8skmmrJdzx7UbOwdCPauy&#10;vtRsb6OV2eKCOMAJGTyffFcbspDTg5PWxqT6lb3tgsVpblLRTgFvvO3qaZJNDaW8cF0CuT9/oPpn&#10;vXJaD4ltYtRfR22F8l2duSuOwrpdVktdajhVZUaRQfLUnAU+9aRetmQpq/Jcq6P4gtbjUprSFVbH&#10;JLn5VXPJ+tdb/adrb2arHcRyecTsGM5PqK8ph8MXWl6qzTXEfzxkgM+FIJ5xXX6YlndW0L6dOZLm&#10;MYVQPlRe+K3dPqi5QtK3MbEV3avPH9oKwJ5gG9j1/Crtreadc30jQKByURz1Hv715X46t9etdSF6&#10;pLxR/KAe4PXGO9XLO+vLGGwsrNXkMpBYsPmBPU0uXzIq0a0HoeialptnFaLPuSJZc5yeTjvWDAyW&#10;0wZIT5Eh2xRd3PqcdBUmpxzXUFr5s4UjqGPAUdTjtWja32lWlot0rLdyH7ok4H1wKV31EqsrLnOS&#10;19pby2ug9pIHjJVAWzg47+tYXgyxgsYLjVNXa6JtyPJixw7dyR6V3FvrQkE+9FMrtkykYCmpr22h&#10;1TSZbW08r7XKnBIzsUHk4q6c09DSM4Nctjg31OOTXJWaYtayOCGYbWP0HYe1bOsSRyWZmt5MEKcZ&#10;Xk+1c74muP7LgSzuIFEsYHLfez059PpSzaprUOgtFb2tsbiVAVnK5eFe4z0BpzWpLhJTRraLqU9i&#10;v9lXk6TTf61c8FFP8OTS34FxfsBqfmyA/vGL4RV7Ba86urPVdNt7fUbyb940hZQCSW+vtW3o18r2&#10;Ml9chpIWBOyMZZuOB7c1EoNS0CUXHVGzNaLajfbarbRoz7TCMFuP4uf51h6XFe6lq4WO7YqhLDeN&#10;wc/WsiWPUtUspnlVbe338ZYE57V0unaxaWNpb2MdvGQUA/doSwbuSa0adtRuVlrqbGsWd1Pbi2Vk&#10;Ei/fKDAas7TtOt1Jjn/dzBTgbsYPsa2Lm1mWCG9t3cSbSCFbJxnB/nVy68O2sUKzLJ5kiR7mcHHz&#10;e/vWUWOKVtDn4NHuLXN8mJZH+VJXOdo9AKvXhvJYEt/mXjnP86u6HJdXFi0X2wQqW+RvLBBAPTmt&#10;DTpo4rqVZ4Uff8o3dPqKT1G7btHI/EW4j0LQzaiaKcTRAkZyQcevY1ynw78Wz3CS2V2lyYf42lk3&#10;BsenpXU/GSxim0mGSBk2ht2AecjqfpR4b8N2Oq+FbFkhS2lbKygfKq47k9810xjBw1KdKEoLU6nT&#10;vGH7mLSoLW3+zOCd6dOe5b+lMbTHgtryG3Qlyu6Vgv3yemBXM240/wAOzR/bbreqZKIO5zXUaZ4l&#10;TUIt1vH5gLfMoHX0JPrWD93bYzT9k7bmZ4c0K+sbhl1h7kBCJHitxuOf9o9qf4x0mPX4TZ3Tx2ca&#10;rzHnL+wz2robPxGzrLZwIhYuGmY/d+XoSepxWbqNtbTXMt3HKsl2+ZNygkKCf88Vd3ujaM7y5krH&#10;m2m+CLvSbXU7GI+ZFdRZRE5AbtXj3jvwtfaBeA3ykXBGdrnJUentX13ouqi+vVghgSOaGPYh2/Ln&#10;H3j7+leW/FnwPer4YbUbx3uLxmYl2HO3PWtqM3z6nTT5asXFrU8o+Gnh/VfESzRWsbED5pp2GVgj&#10;Hr9aXUdFvjrJ0m2JcsSqbmwGrY+EtzrKG5sYr6aDTAQZFx8jN745NdB461jT7nWtPtdIsUlnAxIW&#10;TI3d8Y71u21M5YygrwkjjNR8KeJNFIs5llAuVEskKc7x2J9q6Lw1dX8em3Wn3SvbuU+RoVIL/wCz&#10;gV2+hvd+F7611q4jtdQm8oq8crFhtIxtx0zz+ldgmn2viDT7dJLmysL2eXzTHBGS5I+6pb29BSlO&#10;NrNCvSk0mjHg8O6tf+F9PXUbiOMpDg44Lg9AfeqcWg6daxtY3E5juAMMisCCR2/+vXo1v4UukgZt&#10;R1SS4MQYrLKdxBx3/lWfa+G7G3hW5R4ySPn3g7gx681xytrZmjlGK3Rz1/IkGk21pC5gwwLyBcHA&#10;64rJ1zxBa22iSXlrJuuBIY8hugHfNdJ4wsLq8QDS/JZoQAipz+Fcvp3hJ7jwjfnUpBHLLK0pU8eX&#10;t4xj3qFBS1uTCmp2d9DH8G6xq3iGa7t7FQhiRppXz91B3Y1u6HrMlvZXsF7KQFJkkkX2HC15/wCC&#10;bLVrXX7iCxme2i2EyyyHy12juSe1dXY2dpBam0TUlvklfLXSA7c9wuepz3rSpRSJdFRbiztvC+qW&#10;d5apq7RRW11gNFGGDSBemT6fSpmVUv5r61WFpmctuY5O/wBf/r1jaNpNnbWjxmMibyy7O3XcewPe&#10;si2glt7wIJ5lWIjahPEhJ5BPtWbXYjlknoz0fRnEkzC5hgXc2WyOn41cmh0u91WWRYbcvBatEbdT&#10;/rCRww/nWJb3UP2d1b/j6/hI4XH+e1YGralcaUwm3bDgrlV5b3HtUJS6FxcuhtyXCTTw5tHVoV2y&#10;RYwGHQVu38a3mkgWrrFAkIaZwMMT6L/KuU0PVU1s+R5ZhkAIE+3HnntnPQ+9bWl3E9rbPZ6lEZF/&#10;5d1HU+xrNzcXqNpvUr6cNR161vzpcXlJapuaQfKq4GASau6VoV+3hyC6u0JdhiJSuC3uAf50TXlt&#10;pNvdXQZ7aRVDvtGQ5HQbelVvD3jWS+EVveRzCeaQ5dmGEj7VoprlEpKPwx0Mm8mks9Xt4b2N0tRK&#10;GchT8w/3q683mjX8suoWcwCKyqAD09OKTxB/Z2oCGyRXmlDBFVRyx9TXP6np4tI59OgmEVwXB8pB&#10;yfqa0bi1oDgnrF2Omjg0OS5kjtoQxEfzyF8jcepqhBDPaTSx2rrP1A39PfFJ4dtLOzs3GpTrEyg/&#10;J/te/wBPTtVjSry8utQjks4o28kFS5GB7HHrWMtGhqV1yt3MW5gW91O4eS1jKQx8iZckNnGR6Gs2&#10;5tPOKXsUmFRMKnf3OPWtnWNJ1GW5N5gC1RwWVc5c56n1FXLbR/tWmNH5Rjd3zvP3lU8nFXON1uaq&#10;5Xj06eSGK7WAGO7j8krv+bd3HHTNU7Xw/ZQlDGq28wcvI456dFArQ0y7ZZr+LT7e4kjgn3Ru5zk4&#10;xgU/R5lt7ma1uuH25Xec4LD5h9Qazu46ESm4mnqdu83hS6knmlj+0R7ZZcZJX0x2FePX2i3lvLBa&#10;24LJk+UVGfLB7tXumn3lqbFdPuYHn3kBl9R71zGrXot5po7SxQiRthUj7oHSrhPoNSXLZq5yN9qe&#10;pW0Flb31sZ/mCqWXL+nJPtTrS3tbnxGIY3+eMZZWHU/4Vs6s00iQPdRvcytkbV6Ko6NXG3EV7Hey&#10;3UdwiTzzDC9GFa8l1dGCi0rx0PV9G0qz0dri7F2JZtu5WA4BPQCnWmn6TNqkFy+WeRjEf7vPeuas&#10;vEUMqDTYFaTaP3g6H5RyCfQGsdtbmuNMuIrZmhdHyW6E5OMAVmmyFUm3c6l52sZmi80jTIJioKnm&#10;Xnp9M1FpjNb29ze3KpFbwZYA8AZPAHq1ReElNxpkf2uLzUTLEE/MfYD1o1t5LS9eC/AEMkSeXA2A&#10;BkfzoWw3dk91Fb63tmtZvskMa+bJGXySMcAn3qpZ21zcaPeu0Pk26qGEinlv8P8A69S2+j28lpct&#10;Yzta7YVEcSrx1y3XqcVxWqeNL6znOj2PnvCJSWiZcBvrxQk3sW+a2mp0cNleXNzbSW9wC4O4Rg/L&#10;HnoK1dHifw7eo0l02ZnKnYeXOOaydK1S6aFoVtIoWOHeXd90D+Hjuav6FJJq9tdTNZ77iJ/LTcD+&#10;7Hcj04q+RiUZPSxYjeRxGvls0bu27acBUzk5PpVeDRopResWYJNmQbDx/wDqrUufDjReGWuGuJCS&#10;pDrnBOT0AqkkKWSRwx3e+SX92sXr7CpaSKcOXYs6Fb2um3Nt5m54pMlY1+XPHHP1rSj1tkiNsIBG&#10;krt5j9cgfw+wrMtrRBcXM+tXTNOsY8pAMBR6CrX9oaa+m/Z0ZXjUNhT1LHrSvYyla/vMmtTBqWoX&#10;0NpD5kMNuqyyr0y3865e68O6Td2dzp8CtEsRLuSnRjWpouotY6olrFan7FHE0l1KG2iQjkBfXArW&#10;l1DSryZorUKry4cM38K991VzWKVTle54V4l0DQfDtxLIlxNJ50fKoM7WHXnsa3PDfhO71PR01q9n&#10;8y1miwkKyYEfoG962PEPhoahe39xCsfksCI1k5x6kVm6CLvToYtB+1rJbzR5iCnncT3rOdTQqb0v&#10;uy/4VgsdKWezupPOeQqsMyg8r3FWrzW4tLa5itHSWETYiiVcNjvg9+a5C+v9RtPEz6Vf+XA0BLIz&#10;cAYHWuluWhElrcQ2q3U7qEDEYAGMls+tck9/eOdtt+8zqLK5vNb0e1vrOYoPMKopxuJH3lPtUUXi&#10;CyL39rd6Xu3ssDTSqQAO5U/0rK0GSfS9PfzVjRJZTIoDZ6+v41p22vaFa6ha22rJI8buWeMLkscd&#10;vTFJI057SNaDRLWJEt9DBd3haURg4wO+PwrjE1K7/wCEijW4jSOG0k5WR+WHoa6Ob7VBJZ6lZzwR&#10;2izl8iXEiDv06A+lZc9ra6tFqVosu15ZSBcYyQx54J60K19R1GvtbkpltYrvznUzW0koaMxtlmY9&#10;z6DNaGpAOjRyLvDLuK57VjeHp9Ns7aSLU2jWSMlWd225x0I9a2rF2uLBpHRxHKhOGXHyj0PpilbU&#10;w0TMrSbvQrXw/ey/aZEuY5F8q3RgEcZ5OakWK8k1a2vo4kSDZ8xHRy3rUB0myQNqVssI+bCxFgfl&#10;PoBVm6v7yKNYIUaKIYZ5NudoHTAq1qdMkt9zh/i5bhFlmhjH2uWQcvyrBenH9KreHtM+z6Vb3Ti5&#10;jimUNNGnXd36dK9G1ZJvLt/s9rHcsX585ANpxk0/w9oqkyzLcSGHfvlg2YXd3H0rshdx5WRFJx2O&#10;Q03W47uQ7rHyzG4jUyJ8zE9BXYnSWuLm1tbeFfLC7mULj/PNbFnb+HUlN7cWUC+W52LjPPuP61pS&#10;6/o9rMbhGRpTj5FGdijsKvkh0FKdKOxyPifwzHqEVrpd9Ctx5TltgTGCR/SsXR/g/wCHjZz3d0ZI&#10;ZlmJSEjcQmePxNempqdnqBluDuidkLIz8Z47VlxJbMxkurxpDt3IFPCjPNdVObgvdZVPF8itE2vB&#10;+l6Hp8BNvaxBtmyNimGA71PE/wBhsZGmmEW/O0Agnr19q5+61yxltrqS01NIvIwiDgHpzXn0PxEE&#10;eoTwahC0wQ/u2XpjuTUTnJnPUxM6j3ues2+qWKMYGcKM8yN0LfX1rM1/UbTzxqS+UWtCdxB4xjj9&#10;a8w1Hxqt5bvFazhFMmXXbz/vVk614mgudO/s2NpcXBKuNpPPcj2rNObdjNc89jc1jxZolvrMd1NI&#10;ZJDMjMV5TmqPia+0KS704afMzXc7tJISdqA5+U15jq2oi2R7V7dXJYGOTkFQDwam0T7X4i1m3MqM&#10;4V1GyMYyvciumFOW7NI0pcyVz6D8GQzRzWmpH95dlWEm47kde1QajrV1pepSaTNbqwdjLKyjOATw&#10;oqC51G30WCG40a+MjCAxeUe3HJI71U8Eatq161yn9iy3VxcYdHJB6dD7Cs2Xe8rLY2J7W88QY/s3&#10;KAsp3EYAFauh2ayaZcaPql9FKxkDK46ADoCfrXPX6+KbezeZJIreJZMSoDgpz0rM8L+IJbPVb0ye&#10;ZJKY23NgFG57emKyb5ROfLdI7fWLyezUafBGd0gXy2wAu0D1+tZxvkls7q2vdqiRRvPZjXL3GvX0&#10;9zbJcsrpBnkcllzUviHWtNhktGaF5VZj5UTHBJ6HOKzcm3cIptczMC88ACe7F5ZzqokOQwX7oJ71&#10;3Q8MDTdOtoTci6t1woZCMkDnr9aTR9a/tVfsMdp5LxryO+ewrptNh03T8Q3RiNy3zSZI4A6cV0Rr&#10;NrU6HX5Y2kcBceF9Q1XXRJprzOXI3yt8oJHbH+c1avvBGoatf2mzTIbWWAESlWH7xh/F/wDWrqZP&#10;GGlWXiB7djH5JGA0fIUgdar2XiNmu5JrOYy722pzxzU/WLdCPrUXpFHi2sWOu6VqN9axxSKVZjgA&#10;gY9a6zwH4gv/ABFpkmkyLDG7xhlD8FHT+79RXqrzWF5OizRQzGeI+a5AOTntXFbdHs9Vm0+3tGVY&#10;pBMZ1XDKccgfWrcoPVLUrmoyW2oy2ttdm0mXfpzwXFhGRLKZNxljPXHvg11EGj6bp2jaM2JAHuPN&#10;2v8AeXA+7n0PWnwXFirWV1Ff+ZBKCsjnJAPb8RVye8gbz4ZGhnEZ/dJ6r03UOqrESqpKyMq10/7P&#10;Mkkhl8uWUyRRg/L3596y9Rg1C18RSXjyZa3wzxLwqe31xW3pX2hpfJmkBMLHDHoMnIx7Vcvpx59z&#10;DdrF5nmFZGU9fesHJMOZLVlTUdRjuLOEQ3iiF8FkX7xYD9Koa7ZXGo6Y1zFGspjQBQWwFzwBmo9a&#10;0vS7VPtFuWLIwZHzw+eq0xGmm06BY7gJbsxJA5wR2P0qdmSmt4mbH4XN3EunXM8Sq8W0sFwgbHQV&#10;XuPBsENs1gr/AGwBQE44B7gfQV0Fna/a4SnmMDg7sHnrxWpbNHplrbSz7IUacqS/ULjqa2jUsjf2&#10;zS1MPVPh/FHoVsLN4mnhmXzJF5UIRxUms+BNKmtZLOW8SWaOIEoMDqOT7100OoRzajNZNMiWtxKi&#10;o3ReB/Kuc1sG38Z3epecslkTtjXpuA4z9Kr2zYvrMpOxxM3g2TTbZLWzJ+5zKeCB3A/CmW+j/adI&#10;vfIkaSS3ZRGHP3k7mvTNZv7WaeOEKeIcLxjLEdPwrnLbQYY5Lq1W5Yp5f7sqCMtjP5Z4qJS59SVN&#10;zZl6PbNY21l/aSDLGRd6dyR8v5VauLD7Q7W824xBd2W/hYHirVzoeoTRia3jY+Uv+p7knrj1NSaD&#10;b3Frpd1/aTyTXkrmFEf5inHXP0rNw0uVJN+9c888U6Ldmdb7Soogk0gt5Gc4MZxwfYe9T6He64vh&#10;5rfVLMmRAqx3CDaVReufUn9a7u1i0m+urZ5mkV0LK0T55OMBh+PY1Kui3apLZzBgyJ/rZOAT1ArT&#10;3XHYIS92zOI1yH+ybu2+yIJUmh+0XIJ+7zwef4q2tIaa8tFW3u2AnLQyxbMfJjO4Hv6Vp6lp8AUr&#10;e5IZDDvYcAgcDir1xbagNGt7uwMc5t3AtmROTwMhvUUKKsNSilcswaWq+GYwLnDRtuMQbdtwOD9a&#10;yrK11mSwH9mymWeG4LSEP95D2xVzwxqUkE97ca1brHk/PHGCAC3G4D69q6LSJLDSZ7t7FoZQF3bl&#10;6+uCOwqk1Hcyc1e8ilbtqNqyOYBb/OG2FflyDyQfWq19pWpa1qUDRxvEzyvmRRgFsnB+lbY1BdWt&#10;ZLUMNrO0ikevdRVaw1jUrLfaSRlLu1UG3jfjcP6mkponmjJ3scZpmk6susXVzfzNbyQtt2DJ3EV0&#10;d/rV/KIJreEoQirKAvJPrTNWi16TVZbu8jFqJSJCR0Ge4FaGkTNKref5brJJh224J44JFEkU7NJS&#10;VjFv9b1S61Wxt38zy2bbz0GOSanmXULG8t9ZuBusxJ5bqhznJ649q2b20s5VSGOdYpUcsP7z+oFc&#10;utxqX9sXVleRSQxoSYEc8E45P1xUNWCKj9lG3KxkvLh7GcSWq4O4f196bpyyW063bTK0CqZC0nb2&#10;PvXPyX9po989nHOZUvSJGjVvuD09q6mbXdMuNIjiZY4o2Kho89QOpNUnEV1uRaV4pt7g3MiyGFvK&#10;LRoPXtSaVqhhha2uY1AydgLZ3L14qn4jjtI283T44TJuwwQcbexrLum1WXQxLGscOwlc4yWOOBmp&#10;s+hOmriddeW8bXkNzcKkiPEqKyjlV6j6VlaxplipnNq6MhbKRkYY59q890PWNa0vU0ubq4MkbNl0&#10;c524PFegza7/AG0Yp28iPYMqhXbuU+ppS1dpGiqVIpJnF3J1RbuS1ubV47W4t3twxj4ZwCQx964q&#10;10/xF4sig0s3NwIYizxDPyow9M8gV7tDbtdokZ+aKQblQc7PXHeoLDQ9PRA0WIzDIwaRepU88+1V&#10;GEY6pGt4LWSPL/CS3l54YEN4qzy2MzJNAyAsSOm0Ht3xW38PbZdH1MXEDLbICWMWOVLd8entXRSa&#10;bBNr63WnRRtA82XiccDHTkevNWvFVja6bBts45DHNIW8pmBKcZwG9/6VMot6C9ol73ckuYpm1i8u&#10;5o47kvCN7gcFSeh/oa4rWfB0kPiwavptiYIZwBOAwBDe/wDeU/pXZM0lxolxqFjcMLea2JRGXlcV&#10;ni+u7bFszrLELZbhNx/1ing49CPSs1Cwo1OR7GZ4+0SKbw5FJdRtHJAMvHDy2COoxXDeF/Cuoad4&#10;lfUrdmNtdRgxyMdxAPUHPT6V6sblvOnnuJgbRRuweGA9PemWUKMtzMsMhiyZBs5wuOoHY+tVFOKs&#10;VCpGMm2inqGixXludGvbViY4xNCwYqr5PG3s2O9Ymt+GQ2sWd5cecGtrbaAp3DevI/OumhupL6az&#10;t4ds2xSyyZ5UdefTH8qGkjivBpupuVgYmRZXGMbunzD3raEuUlVmYWvaJ/aVpt8PXBMF1CJhC3IT&#10;+8o9wc/hVE+HHstPhneFiplEV1EH3gA9GHcV0sSzWEUMluVeGKY7175x6+9EcN8uqtdxtJdWF+jK&#10;56tHg9SPaq9oNSbexV/4RqxuLO6S3toJ7kKv7qU58xW7g+1ZlpHdaSIrezsYdHkDAq7NlVOcEH0+&#10;tdWliqraXazb4w52yRg5BHqPSp9VLS33kXBguLiCNyykAiRCMj6kUnVCU7bs5LV/B+p/23DqCrE2&#10;HEwmiX+P19CK277Trm/ljn1CyRoNu2ZUIDEY4I9xV/R7pZNIjjs5/JcAEKTlWGcgqex6irDa/ptr&#10;cSwXcmw7AFMoI2n0NP2ugpVlFWPOLq6lnts2pbkcjOARXMNqd5pskr7Si7cZJ4z7Crupx31h5skD&#10;kRBjgBuB+FWhaJqmhrGzxiRhgk/eriTVjOaUmlM4+88dIiiIM0k2cEs2VGa3NF12Qri4naTevyxx&#10;kcfWse48BwrOizXaJ5mcjHSul8NaLa27/Z1uEAUcsU5Y+x9KufsuXQiVKMX8Reiku9Qt3kkbyY48&#10;Iql8FgKdqd5Ba21vEpSYREcIOAT71ja8t5Zu9xmQQIDg5+8KxLDVbjVb790Ugs7cb5CTgHHb3rH2&#10;d9YinGUfQ6rWfFzWriJd3kBRne5yfYVWsvGayWk32hiONqg8tjtj0qpfGzuoYb5fsxWYYVSeVx1+&#10;lczfaxptpPMYtMkjiQbfMaTfz9cVrCCttqRyxsmmbWu6XqGo2cb2yKN/zBkOT+J/pWbq162laDHZ&#10;tHEuE+ZlXaSe/wBTUnhnxTcW+hmZ7iV7aZzmPYAF7DnriuP8R366lM7xybgCQo9K0pQbdmXCakte&#10;h1XgMW/iRHsEuWiljTcIVGFcDqc55NdhbafJfWEtpIzfZrReMkBWPrXiWjs1jrNskV/FBMWB3b8Y&#10;9jXr+nvJdae93BfPdRjImdyMk+gA4xWk6dnoRCtKEuW4y+ttNuhbWCeZCHTCyNzkj+Gr/ijQRpOi&#10;219JM8paEFN5ztX0Ga4LU765uL2ysYppLZ0YgS7uQK7vxVBdXVjpdidSW8SC3UdcZXHOPU1tGlbc&#10;2jVnGqkzzDVWmmuDLEC2em7tXU+HJ7RdOdtk81yF58zO0fSr8Oj2MzoLW3aXK/Nn7qn69605NL3a&#10;UYbW3CEDdM69SKipGNrW0NeZTaszk/FGrR3GlLCrL5wXDAdBWJ4cjksdj3DrHDP8+X7D1ren0WBr&#10;SeZpYoVUYC/xsa5rXJ0h0yGzgjUOud/vWapRaskXWjsrk+va0sHmW9jIY/MI3srcGuYmspLqQiDd&#10;K+3c5HIHrVG/jkUhSDkjJAq1ok18ZPsEBdVk+8i8A+59q3hQUF7pzuTQ/TtFuLssY2Z/m2hVB/U1&#10;ux+Eb6HTpLlY2aJPvP8Aw5rXXVlhEGnx8BFwSi8nH9K9J0m6bXvDdnYLaxW9pbHbhesr92b3pOXL&#10;q0L2sI2ujh/hX8P28QSrc3jvHDvxsUfMw9a9X1XQ9O0CKa1sN6JFGMDG45/xq1pETaOkbQLtLH14&#10;rVF39mZGuFiM0nzO78gA9K5alRSdwjPV32MHwbPJ/Z0zSF4Sm4FWbA56Z9a1tJ1BrhWCqJduSUHG&#10;MetLqtgY9t1Yxp5Ugw4xnb71SLS6ZJFHIXeMnO0DaMHr71PImricFa8S++rXEnmMsByjYVD1YDrU&#10;k+ox3tjtmHkO6Hb8/B9qilkt5545ok2bG5CH7w9/Sud8QWrZQ6fHtkbKhi2FU+x/Gs1CwRjf4Wb+&#10;gXlpM4tZljJThGB5x9e1bFnb2axS2rRHymJbn7z/AP1q8OuJNQsdRMxuC1xEdhIOQcdv/r1654K1&#10;s3tjGpxJIYTukdec+w9a15JbmbnOnPllsWE0qGSN7S1CWkbOCC3Vj7Af1rSvrC2tdNW2QmVh8u5h&#10;hmPc/SqOn31okEzpIslyH3cHJUe/vW699by6bJcQwxtKIySzfwGhxZv7T3jPutCjvNJMMgCg8y+W&#10;uFUDoB6msHUtJ1JY4oo5GEDD5PnOCPf1rpdKu5rrR4md0Rcndt/irM17UooWijLRpanPmSNwuMdM&#10;0X1sUqza5WaNlqSxWuyXZKQAGRTwDjvVa5sLG+uotQaJWMJG0ep9a5u5msltvKjuWgS4X/VKCWc0&#10;5by60m3WGaMgfexuzgUNExcor3Xc19TiOqaxHHcQ28sYQKo6BD/ePqa1dONppVjf3DQJLcBStsCO&#10;lcZc3F9NINRt1KrtHPQ10mlyLJJbtcSMjMuChG7k0KUka+1krX2PMbmbUdWv7i01HUBb2WWIeUk8&#10;nqqivNvHWieVcq9nDKATxuBBr6bh8N6XDrBuJJX84fMrHBRT7CqPjjwna6tasVVdzH52xyfauilX&#10;5Xqa03TlJq+583eF/D02syLukjit87CzH7zegFdoPAy6Vpp1OVVlTlYxnIyPaupj0K102wWOOxRZ&#10;I3IMiryR7U6CO7uYZbdFWS2GGJ3/AHSeBn0olXcpe7sSlKD20OH8NXGqzSyIFkES59go9qW71uW3&#10;t5yoMkrkAOxJKivRptN1B7MaZZx2lonlnc/GOlQaf4X0afSSy3KPecxvISCpI9B2rByg5XkZqFJy&#10;u9DyPStQU+I2u5ryVdv35Om//Z+lemeFdfl1CAzCNYoojjcD9765rF1z4bzwuGt5cxMTiQAkE+3r&#10;V2DT4bPwvFaTtHaxpIdznjI9T61rUVNpOJc8Kk+a5Z8WapJearCg4iUBXk5wPoaZpOvHT7xLWG5m&#10;e2XC5UYz681pxaZpttpltdzTSywgBtzfL5hPQY9KxLLWIrqW+i8m3ijg+4uRkfStFOHs3ZEVVFJH&#10;q2kF9UiKOqvEEDxArnd+FWhBZi8XiEPEN7HHQD+VcZ4Y8VXDbYbG4O0p5JVF++B6V0Mdws14sKwn&#10;LrmR/wAa8uU9bDpSk4m2kNjcW9xeTLGflzknkjsAO9cXqWpW63cccEUsk27oi9F+tdXDJBOpjRsq&#10;uflJrF1aB182KzhzLINuVGcU4T7lJKasU5NRt2mSNbdGhUgsoPX6mun0m6jtNs1pCpmkj/gHQkcC&#10;uei06C0iRWjO4jDH1NaH2r7LbQrAo8zGGY9B7Cqho7oxqQs0c1deFrvUZZrq7nR5g7TFcds559TT&#10;4rF30429pG0SnkRkg5966ZbWTa0ltK0l3OMNuPA9/erukwrZXRK7JpBHn8T3ro9qbOtfc+fvE51M&#10;eKEsmUpaI2MD6dq63V5IdK8Kxi2mVJtpcOi43+oGa7XX/DenT3UlxK226kGBzXn3jnwzrEdmk9xe&#10;S3UcbDaXbJA9B7V0RcKlkW6cZtcjPNpPEMtxcO0aGIBhn5z8wHbFdrBqh1qxgGj28qvAoe5l8vYI&#10;wOuT0rgdW0G8spXVo3QNyuBk81RtP7UTGnNqNxaWbyDzVDEr+OK1lSVrmE6Ek7n0HY6/pN1o4uIZ&#10;sOmY3MbggEep961dJkutVtl+yOzK+Bk8L+JrgNP8LQ2sdnZ2N+v2abazu3Cs+OhrrtU1WTQtIXTP&#10;tEfkmUDyEwNo6bs9a4OVc2hEIWtrc130z7NNItxdrAhUg+Wucnvj/GqV5pmLJ2g1ASxKCSHk3Nn2&#10;x/KqMGsRXUjWce+ZFwS5b5AO1bVpdWI0iRLGCE7M+axHf2pqRvzPqjn5vDs3ijSoGUrDIh/eHfgq&#10;ufU+vYVrz6ZrEdjZ2MMyLbICqKqBWwOxPf8AGq2jXP2szQqxdMZKIeCR0zWho4mjaeO4nWWZm2xx&#10;5+4Mcsfan7RrQqMm9OiPP/EGjRRQf2jfSSzGU4QBcKRnHB71Y8ES+W0USySpuc5AGQv4d69D1HTb&#10;dtLgm1KOJrY/u4AjgAD2Xr+NZc+n29rbx6kiQxRxsRGsbfOwHP4etbRlGWjKqOLXmbd1YWpgC2Te&#10;XbSDM0s0W3fxyB3Jrb3aPJZW1nbwFYvKV5GQdQOvPrXmt/8AEaJp2gjuTeXAOCYT8qr3APr7102h&#10;asupWlrHoy+UyNslO7JQHqSaU247IxjUbaT0GadDbwa7G1xcGJjK8ohTnMfQL+dR/FrUbWHRP7Fm&#10;kdZZlZtx6YA6LV3UtAurS5m1b93DEqfK7P8AeGeg9a4P9oPUpVk0qG3hXJjVpJMc7D2H+NDT5kdc&#10;Kbcro8OtLnV7eaeysWm+xvPvZB0Zvr613/h/wrcSTDXHchUiyFzghj6/rXXeCdF09pbbSzPbvdyg&#10;yyNEm7y1Izz6mrS2MUHiC4tbpZxbyLtLYyAo7Ads1vKrZGNRK7cdzHtJ9Onmi0u0uJdR8r55lKdG&#10;P8I9RXU2Go6fod9mNN2phSFiHS2AGfxbtzS2Hh3S4ZG1DSN8KQpvkZTyB6Z9favNviHNNFfl9PM9&#10;rJIWZnJw4X0B/nUq09EYOnp7jPaPD3ixdUilh+zNbXPlb3BlLRkj0z3ri/HGva3Nd27JFJHZSvgq&#10;BgvjjOPrWb+z/rV9JqkgvYTcgQssEhIIUDsR9e5611fi9UvbE21yZIXQkoyjByx557D0rjScajiy&#10;qNJWtJCfC/VRPG8a27ROB+8lc5KnuBWxb2NzcaVe6pJbSWkMt0TG07Z3KvHT9cVneD9NtoYxHafa&#10;Y7dApkZ05dvT3H867HUWlu7dkZpAG/gzhWfoAB6VTSiy4WpysjzDxd4UaO5/tA3kMkLIA46Bsc8D&#10;8ayPB+uvbrcf2vZ2dvbK5AQrt2IBw5P9K9C1JX0XWreyvbdpAkSqxdc7Sec47HmsH4heF5LqRtQs&#10;7RGjjTeId2RJgZLP6AeldcLS92RU48+j3EvvEFpNp0ItI8jPyuRxg8596SKO2vZY5pcJHEQ5BH3j&#10;2zXmmia9f2cU2nx28X2maTe12R/qEB+7GvQE+pr0fQLRtS0W6SO6z5gHmMvzOoHr/wDWrmq0nBmU&#10;YST95lw6zBrGr2+kaWsLXPm8kJgj1Oe9P+Ido0eoNbx2bTTiMR+cz4WMdSPc1SmW18F6eNQ0+Am5&#10;wVRicuSev0qfS9evrrSGk1iz+zT5O55BnGfX/GnpHYtvll3Rk6Tfwx6RFGVljkaRUVyOir0f6Vtw&#10;6vJr0giFwS1vwlwBnOOoPvWBdzWsl3FAm9ZJFPlkDK4q5o8rWdlL5M8cUc+UcZGTjk4FctRXNkov&#10;3kdM1xFJGn2yQXMTkqxYYMcnYGuP17xFD4avEXyYzLK4y5QPtXPT2rpbPbPPDFLENskXBB5k/wBp&#10;veuc+I+maclukItpUmbASaRflT3Pr7VEGr2ZapXVjvJPN1CC1v7OUQosP2mZyNpLf3fr7Vl29wbi&#10;4a/LFZ0OcY5575qv4I1HTpLK50OWSYqyo4bedwOMFvz7dq3NQ024W6C2cRFoAuGYZ49/ehTXwkxo&#10;39TD8Z2msAxf2fhnkQyTOefw9Oag8C31+bW4kvCUjjAiIAKgnPJz39K6Kxv7i4EovoUlRJfLAUbd&#10;wq5fxxDTZ41s4rZMZhUtwT6n+laqaa5WiuSKjrHU2tLu4HRft0qQwIg2Rpydo6U+912H7ZJDaRRR&#10;p5JHyjuev44rjbT7Yuju8TedIhCvxxmrFlZ3MV7DcXiSRkdIsffzU3lYy9jL5F7UpB5cFxCnkwRE&#10;btvA2Ywc+p5rltXsJDeS3UMkqouGXDZYqO5Hoa9C1RLa+kWGOFvI8vayduByR71y/inQb26VX09n&#10;XdHscq3Kxg05a6hFXXKbOlXz3GixTwRYu2jDxk/x9ip9DVDxFOont7eNE86cPLck9gPf1o0K8FuY&#10;dO83fLEwIbHQd6r/ABNtdQubRVsWMTLIFZkHLxHvnt3rGPuy1LhG6sWtMvtJhthJHtm3j5WDEjOO&#10;pJ7CuU8Xacbu0k1CITL+8Bt2WPgsTjg10llb6JbiaG3iW8kRFTAbAUkd6g1dtRNikKyJHbwgsEC9&#10;Ce/4DNdcaiRklZnEiw1KznlksrdnjRdkrnnMh/h46etW7LTrya8O2JLSSILGY5Dkyv13HP1q7Ya9&#10;FoavpWjztNFeOJZPPXLEg57+/wClZs7arqHiaSZpzd+fuYonAGOwFE5J6IXMm2oo73wy1vZXtwuo&#10;TI128aRWsa87mY8vj2xSa3awyXNzqRY3LWUijfJj53bpj1wBXCnVI7W7XVLi5uYrx8IwK7WRRxtU&#10;9xiu7s9MivH81rz9xKBIAz8AEdQPWsr2diOSV7lKDWreO5BnZlcYKiIYIY9/rWZNp2nxvdz6fZyz&#10;3vmF28wltzN6+vrT9P077RqSae4cQJN88+NuVByMGugZrPSoYtUw7l2Zooh3UdSTVU3Z7lxj7Nbh&#10;4W0e2FhJc3U6QziUFxIwDFyOw6AVp6xrlvoxhtdMijmvZ2DTRkD5iRwTjtWVcWtvqGi3EQjZI1cS&#10;lifnk3DOPoK4y4ttQtr/AO0Sb/LQR70UfvWUn/CulzujOXPPZ6HYweJhd3dxBqMwWGGPmSP5iWzy&#10;o96z7a6sbq5hvIN4MT7o+csTnkVxVtqOnzT3Fi3mrJcTEjg/uQOgH1711ehXOnw36WaRr5yxhURe&#10;q+pPvWEo6iUbbG5rBC2H2n7NJPJIQFXOCCT0FULXw7PPc+Xa3SholyI5ODk8kZrWia8vJ3dCuBxC&#10;5H3SP61nxtcG+nF/PteNdwdG5Lg8/wBKY1ddDjdfutYtb24ihile1MXkzI/Rj6qe1XNKXULzTTKE&#10;AaIBpADgbe2TXX6NqX9raZd2V3DH9rlZohOI8KE7E+/vVK40dtNsEWTFxuk2gJ93jp9abatsaclO&#10;17aleKHUrzSvtelMsb7CMlh2HzCvH7nxBY2VxbXEc0320XPzqo4XB7e+a9psZvLsbjRlhWKV4i8Z&#10;JwFOea8hi8H30ut3kt0IiJjJJBtTJyv90CoSi9zKUFK6RrS6Zp/iy+kvJ9QJmuRwGPzcdqo6tDqm&#10;m38GnT6gYrcR/J6EgcLXU+DfB6LGmpafIU1OBSXEuTnPt7Csr4keENSXZPbM890twHKgfKF6mslZ&#10;u1wVK6Ub3Lfgq6hSxtdJvGKzSCT/AFoxufOVx7Vf1htMjtrl/O3vaQjbIpyzOeCtRahYi/ttNv5I&#10;hBPbjfLz8xwM4x2qBdLs7W4ttX85ntLhjLJCy8En7n05rJ26Gbh52Or8NR2WqeF5DDZS+eHCujHo&#10;QMlq5qW6vNL1OU+csdvJIGWNVyFI4LH616D8JWtZ9EudPmSFJY5XLy7vvDrXP63pFvceJ2uvssXk&#10;GMqGZsKADxx3JPNGiQ3GL0uZnimxiv7uxvHlgW3hXLCUdWPTI9M966GC01J9T0dZULWTRMssgyBt&#10;bpx/niq2pW5uE86902Hz2lBgAb7wXsfwr0vSZ4/s1lNIsKhYsRpwQDjpWlON0VTUIr3zy7Vzaw+L&#10;bjS47cSTRlWZskIqdgAK6rw1os1y041G4jQs4kjJGSQvr2q7c6NYXGoT6lcN+9Y5klQcsOwrF8S6&#10;g1loqrZzeWrvw7nsO3sK7KdGIqlSMfh3NqeztGdnQ7m6bnPBFUNW1S6i0eaDTbFBKPldiM4HrXL3&#10;viq4trWO6aKOaQH5dowjetPufiFbyeGWt7JV/tF8r5RXJVf/AK1bcrj0OZ1H9pFvwzp/9qWrtf3H&#10;lgt8o24LGuduriz0rxRtguA03KhSMj6VlxePdQ0xFhmUZGcHHz/gPSuZn1tJLv7VIrNucbAOrH1N&#10;EIuW6Bzbla1kdNqGsT2tzd3c7OVTPlkNhFfOMAdMe9Xp/EFzqGn2llp1nJFIIx5rscgjrjNYXjG+&#10;S60aCO3gFvG4XczDGT7D0rS8D3DW4g08wtJJI+75hhgo6Z/Om7RVyoQjM42PXtSRJdFNqpUuX85V&#10;zITnofate38P58PXd/NBN9uDKEjPAKn+LNd1p8Hhy21eRL2GOTEgYyqMhG7qR6VtaprFnrljc7Yr&#10;W3t41whGBvA96HXgktDS9GHw7nl3hfwNq+uXkFu8axQuNzTE8Io7mt3wp4ch0XWrbUL2UMWgmS2j&#10;kjzHKNpz9GxzVq98S2+i6UqWc5+0zNsjt423Px3/AN2qpPirXrGOCz0gWxtGyku4n5mGDx2+lVCU&#10;milWlL3aa07nP/2Ba67NLrl9JBa6eUMUYfg4U84H86do/h5pvs15oMNwjLJt3vxGoHT6jvWD8R7H&#10;WLG2022uEcQLuL7ejtu+b8OtUNM8Ya41xBpNleSRwxbVEZUAlQela2nbQXNVTsey6nb6bNCbwwxv&#10;ceRsQ27EiQjqRnpk1x9vrmr+GdZE1rmaVkB8vcR5Q9j647dK7m6aBPBMRd4HvI4zJcCNvmA7ZHau&#10;VW7g1J0uf7NmtmZBHL5h/wBYvse3auZSV3cTs20VvFmsanqtit7bq6SSgtdfO2AewPbNcpZXWo29&#10;guqR3UrTSF4hwMEdDuzx3r0me30nS5F0xvMghuE3COXggnviqs+h291pEOm2d1apEjkyLt3ZGc4x&#10;71m5RvYmEKS0Rzvh6/fTLnTNTvrR55bKP54N4IfJ/KqniHVLW/8AEI1XS43iillXEc33Iz3Cnvis&#10;vXNIvbW7ksGuHjCAlEC9Ofu+1Y+prrEmhW+m4dba1me4XYnzfN1yfTiuiGHujf2c7XWx6xoGvadp&#10;880McrJd+WXeRjkcc4GPWqtnqF94k1b7fLC8MCgiMBsZ98/0rzzRbfV9PW21SBn3OSF5+b3BFdP4&#10;Jnvre5uZdQuFgZ/3nkyP83r8oqZU+VM55U25OUtSDVbPVv8AhIoRPG8UWSrbAecnqa9K8JaCYNEM&#10;rzSCXzv9X1yD/Fmudl1m51K2eaCyknmT+FRwo9T7UzTvE+seUUkWJEhO1fl52jk1k3dbGinaHuxP&#10;T4NL/s7TLhlHmsWV1lDfxk/dI+lUpNLi1S6Z9whZVG+QHGT0K8VmXPi9ZPC0c/lpDvJQCM7lc4Pz&#10;exrjY/GeoWfhxrJogzLPuWcH5ip7GsnU00Rj7WXM2kdlc/uZGjtxGfNYQNBCflQjof61zeqXl6ls&#10;hsYp/wB3Id5Azux1/CqOieLYn1ZjGrBGb5nY8K2OK6aPU2hV3txCMRkKCM7pD0J9R7VnzX3RVusk&#10;Vrfxa0A+1plpFxFIh7jHX/69Xr2+vLrTpbmFlyEy23tk8GvKdSn1a2vpEjV2ulmYzBY8IB6jH416&#10;L4XvYpY5bR4bmK6kVTJHIuMLj5cex61o6fLG43R05rEen63HHb2kd5J5032hWaJucdicdq6a+02S&#10;21J7WxuEeGYiVQv3c4zgCubl0aOO9fUYpFaS3HmGMpnof171e0fUpl1iEndEyo0kGR0J7/QDNNI0&#10;skvdI08VW0OrNa2qFHeQI5xxuHWruoRyavHcSTXsj+XJuaJRwBj+QrD0/wANvfQ67eHYktujSxIw&#10;/wBZ6nNaGpXFzZWtlb/YWti9qFuSDxvA7/Wh07aoHSUbPdkOrR6lFYRTNJ9nTAMbZ4x/+qrGm3n2&#10;vRGvJx5nkMAI93LDvVPS1W+nEGtLO0Uo2xGP7vTvVvR203Q/E1n5ka3dr+8jmQ8gDtilayKcYx33&#10;NiTU9L1DV4ryPdFCsKK69SMHn/Clh1+MNNI0Y2FiqY6qmeKy47e0jZraykQIBJKGJ529cVMlvpfk&#10;WsxYyvMiswzjBPaouZadzWvtVN0dOa2Dl3zIhQkEEcDIFaE8m0O1x8l1k7pGX7oA6kevWuf0nUW0&#10;u4t2jkWCaOeUCUplVUn5V+tWrS+S98y5nvPm3bmZjkt61pzWSE2lohJdS0mGATzTIL22uAEA6SKR&#10;kZHapL/xAmuR3W+WGNo7iKNlLYyCuQR7VVt/D1nq2qTrabHGS5Zx9/C965XxFp1xb2n2m3hMqLIN&#10;7xN1UHihjcG7anTavqF1Jq0C29ufKtW8ya3kH3s/ez+VYuo+N1lQ2mngwo7sqKRjH+TWjpet6e19&#10;a3d3IziaPyZWJwWQ+vuOlM+JGk6DBpS/2fHH9oZh5JTsD0/Gqg03qROMLJSZl+GNW1SC+nbUIRMH&#10;3QOHboRz370zxjrktncPqVhbGFbn73+7jBHFM8IeGpdX0aS41K4KzCQlS7cbhxz6GrtsltZpFbar&#10;CJ7aOfbJvbIC+x71c3EqVKN0pMw4fE+oWVxDbhisc2JQw6qewBrodP1aTU4k1GXUFV45CELHPzZ7&#10;msrxJpektdSNYsslh5gEEinJ2kcfzrkpZJNKnuIoJmxO4jUD7oOcc1nKF17o4qN/dPZdc8UmW6nX&#10;UvLSR4Ejtwr5HA6+9VbHUxDpzRby8+f3fHUe59K8dht9Xku5PtKSIttJtbOfl5/rXoGlaxZTq7yE&#10;xFIwu3HTH+NRKMo7i9k4q7Olhml8/wC1TMGIPzcdDWndahp95Moltyx2DJOfvH096437XqUSG5t8&#10;PAjAsSOTnoK6fQNk1ssxiby5CeR6jrinFsajoZUPh+1/tCS9uZxK8jFAjcBfQVeuLJFspoEgXeVK&#10;7iMlRntWnrlqdPaVdvmiTDhAfuHGQaxnnF5ctJI0ipb24BVP4nPNaN6hztrlIdI0y9sY2W7nDRxl&#10;U3E7gAemMdQK3bePSHZxJeN8pBaIHOT0OPeuY1LUdQtxbmApHvVVUt936UyT7Su5mVElSTdleQ3H&#10;SpbaKcpW7GxqOnabqUF3Z2UZij8wnzHHz4HauRj0zUrO6Vo2zbhjtYN1A68V0mjXuWeRlH7xCpye&#10;FJ4rU0+FEf7PMsc6spRMn7rEdablfccZfzGj4Z1SxGlu0auLwpsXb/Fng1QltZrO3mkdpHR+ZGB+&#10;6M+lU7KK1jt4rcBjLASrbWxux396hn15LadrOVsqV3Kcc89QalNhKSb0Vzchgt9NtrmMS5YJ5gMf&#10;zZJ5FZGqXtwbCSSRQ0RyYztztOKt6Q0djHYfatwS6QsrNyGXPNWrrV7K2S6tQkUoGWVCOH9/yqlJ&#10;Eztf3jB8O2+uCytriZVEDAsyof73fHpik1e3a7Elr5DwOkoWOTqNmOo/GpbpnkuQ2mybEO3cjMVx&#10;ntiotZl1ZvCv2JYsXu5irAc7c9B68VT1Rb973kie5jtV0VVa7VmaQLjqW71j2F5quj3UF0xAhLkG&#10;MnhkPBFUNNvI7byW1SOVysW5WU8Ke+a072603UrqG2O6NcDJJxkHpg+tRa24NNS94NSs7iS/k17Q&#10;5wY4wN8QfawHb8ay18Ra4tzcS+Qlzsj2vCwyu36HpUeuRagl8um2jNaqjBZXHDEDpx0NR6LHdWf2&#10;+31GAX7SkNHMkoSRPQ47j2pqzIjG7Lh8RfaPLW2Vokl2ny9pIUZ+ZGHt1BHauksL5YZZo4Z8GBhv&#10;Un5WB71yNxDfLDbG2jaMlmkVwNoUjuD/ADFNto73UdClaZ7iHVo2Z0kVOZVHt9OtChctQklodnqN&#10;20NiHsbv7PG0mAyqcb/TnocVys+i+I7jWZdajvQUXnCkgYxz9O+frWm6XP8AwjVgkN1FPIl1G7op&#10;x5ySDCv7EEYPpVRfF95pd/M0wd1hfMiTKQWhJ27T2P1obsSuWMrtXJNKtbaO7W1bUJbeGXLPHjaU&#10;PYA/1pfGlvKNElM1wJZ4I+CB80kY7j1xSjUbN9kmop5cUhPlsRkIp+6cjtitXxDHB/YNoyTQEwyE&#10;BlbO9AOoP0NTF6l1bOHmf//ZUEsBAi0AFAAGAAgAAAAhACsQ28AKAQAAFAIAABMAAAAAAAAAAAAA&#10;AAAAAAAAAFtDb250ZW50X1R5cGVzXS54bWxQSwECLQAUAAYACAAAACEAOP0h/9YAAACUAQAACwAA&#10;AAAAAAAAAAAAAAA7AQAAX3JlbHMvLnJlbHNQSwECLQAUAAYACAAAACEAE2MjGOkDAADsCAAADgAA&#10;AAAAAAAAAAAAAAA6AgAAZHJzL2Uyb0RvYy54bWxQSwECLQAUAAYACAAAACEAN53BGLoAAAAhAQAA&#10;GQAAAAAAAAAAAAAAAABPBgAAZHJzL19yZWxzL2Uyb0RvYy54bWwucmVsc1BLAQItABQABgAIAAAA&#10;IQAhMmtl3QAAAAUBAAAPAAAAAAAAAAAAAAAAAEAHAABkcnMvZG93bnJldi54bWxQSwECLQAKAAAA&#10;AAAAACEAtkbdBfuoBwD7qAcAFAAAAAAAAAAAAAAAAABKCAAAZHJzL21lZGlhL2ltYWdlMS5qcGdQ&#10;SwUGAAAAAAYABgB8AQAAd7EHAAAA&#10;">
                 <v:shapetype id="_x0000_t75" coordsize="21600,21600" o:spt="75" o:preferrelative="t" path="m@4@5l@4@11@9@11@9@5xe" filled="f" stroked="f">
                   <v:stroke joinstyle="miter"/>
                   <v:formulas>
@@ -6516,18 +6688,8 @@
           <w:color w:val="auto"/>
           <w:lang w:val="en-ZA"/>
         </w:rPr>
-        <w:t xml:space="preserve">Tinotenda </w:t>
-      </w:r>
-      <w:proofErr w:type="spellStart"/>
-      <w:r>
-        <w:rPr>
-          <w:rFonts w:asciiTheme="minorHAnsi" w:hAnsiTheme="minorHAnsi"/>
-          <w:color w:val="auto"/>
-          <w:lang w:val="en-ZA"/>
-        </w:rPr>
-        <w:t>Mhedziso</w:t>
-      </w:r>
-      <w:proofErr w:type="spellEnd"/>
+        <w:t>Tinotenda Mhedziso</w:t>
+      </w:r>
       <w:r>
         <w:rPr>
           <w:rFonts w:asciiTheme="minorHAnsi" w:hAnsiTheme="minorHAnsi"/>
@@ -7081,6 +7243,7 @@
         </w:rPr>
         <w:t xml:space="preserve">based on 2 factors: client satisfaction and </w:t>
       </w:r>
+      <w:proofErr w:type="gramStart"/>
       <w:r>
         <w:rPr>
           <w:rFonts w:asciiTheme="minorHAnsi" w:hAnsiTheme="minorHAnsi"/>
@@ -7106,16 +7269,17 @@
           <w:color w:val="auto"/>
           <w:lang w:val="en-GB"/>
         </w:rPr>
-        <w:t>execution</w:t>
-      </w:r>
-      <w:r>
-        <w:rPr>
-          <w:rFonts w:asciiTheme="minorHAnsi" w:hAnsiTheme="minorHAnsi"/>
-          <w:iCs/>
-          <w:color w:val="auto"/>
-          <w:lang w:val="en-GB"/>
-        </w:rPr>
-        <w:t xml:space="preserve">. </w:t>
+        <w:t>.</w:t>
+      </w:r>
+      <w:proofErr w:type="gramEnd"/>
+      <w:r>
+        <w:rPr>
+          <w:rFonts w:asciiTheme="minorHAnsi" w:hAnsiTheme="minorHAnsi"/>
+          <w:iCs/>
+          <w:color w:val="auto"/>
+          <w:lang w:val="en-GB"/>
+        </w:rPr>
+        <w:t xml:space="preserve"> </w:t>
       </w:r>
       <w:r>
         <w:rPr>
@@ -7133,7 +7297,7 @@
           <w:color w:val="auto"/>
           <w:lang w:val="en-GB"/>
         </w:rPr>
-        <w:t xml:space="preserve">e will be completing bi-weekly reviews with our client through </w:t>
+        <w:t xml:space="preserve">e will be completing bi-weekly reviews with our client through sharing our </w:t>
       </w:r>
       <w:r>
         <w:rPr>
@@ -7143,7 +7307,7 @@
           <w:lang w:val="en-GB"/>
         </w:rPr>
         <w:lastRenderedPageBreak/>
-        <w:t xml:space="preserve">sharing our current documentation and collecting responses from </w:t>
+        <w:t xml:space="preserve">current documentation and collecting responses from </w:t>
       </w:r>
       <w:r>
         <w:rPr>
@@ -7747,21 +7911,7 @@
         <w:rPr>
           <w:lang w:val="en-GB"/>
         </w:rPr>
-        <w:t xml:space="preserve">. This is </w:t>
-      </w:r>
-      <w:proofErr w:type="gramStart"/>
-      <w:r>
-        <w:rPr>
-          <w:lang w:val="en-GB"/>
-        </w:rPr>
-        <w:t>similar to</w:t>
-      </w:r>
-      <w:proofErr w:type="gramEnd"/>
-      <w:r>
-        <w:rPr>
-          <w:lang w:val="en-GB"/>
-        </w:rPr>
-        <w:t xml:space="preserve"> other Gantt chart features present by project management tools such as </w:t>
+        <w:t xml:space="preserve">. This is similar to other Gantt chart features present by project management tools such as </w:t>
       </w:r>
       <w:proofErr w:type="spellStart"/>
       <w:r>
@@ -8331,25 +8481,7 @@
           <w:color w:val="00B0F0"/>
           <w:lang w:val="en-GB"/>
         </w:rPr>
-        <w:t xml:space="preserve">There are many models, which are used to identify different risks. But we will not go into specific ones here. In general, we can say that to categorise risks can help in the process. You will quickly discover that you need to limit yourself regarding risks during a brainstorming activity. Otherwise, the list of events and conditions can become very long. You need to assess how likely it is that the </w:t>
-      </w:r>
-      <w:proofErr w:type="gramStart"/>
-      <w:r>
-        <w:rPr>
-          <w:rFonts w:asciiTheme="minorHAnsi" w:hAnsiTheme="minorHAnsi" w:cstheme="minorBidi"/>
-          <w:color w:val="00B0F0"/>
-          <w:lang w:val="en-GB"/>
-        </w:rPr>
-        <w:t>particular event</w:t>
-      </w:r>
-      <w:proofErr w:type="gramEnd"/>
-      <w:r>
-        <w:rPr>
-          <w:rFonts w:asciiTheme="minorHAnsi" w:hAnsiTheme="minorHAnsi" w:cstheme="minorBidi"/>
-          <w:color w:val="00B0F0"/>
-          <w:lang w:val="en-GB"/>
-        </w:rPr>
-        <w:t xml:space="preserve"> occurs. </w:t>
+        <w:t xml:space="preserve">There are many models, which are used to identify different risks. But we will not go into specific ones here. In general, we can say that to categorise risks can help in the process. You will quickly discover that you need to limit yourself regarding risks during a brainstorming activity. Otherwise, the list of events and conditions can become very long. You need to assess how likely it is that the particular event occurs. </w:t>
       </w:r>
       <w:r>
         <w:rPr>
@@ -8367,29 +8499,7 @@
           <w:color w:val="00B0F0"/>
           <w:lang w:val="en-GB"/>
         </w:rPr>
-        <w:t xml:space="preserve">The entire project could be ruined if a woman in labour runs across a road and a driver </w:t>
-      </w:r>
-      <w:proofErr w:type="gramStart"/>
-      <w:r>
-        <w:rPr>
-          <w:rFonts w:asciiTheme="minorHAnsi" w:hAnsiTheme="minorHAnsi" w:cstheme="minorBidi"/>
-          <w:i/>
-          <w:iCs/>
-          <w:color w:val="00B0F0"/>
-          <w:lang w:val="en-GB"/>
-        </w:rPr>
-        <w:t>has to</w:t>
-      </w:r>
-      <w:proofErr w:type="gramEnd"/>
-      <w:r>
-        <w:rPr>
-          <w:rFonts w:asciiTheme="minorHAnsi" w:hAnsiTheme="minorHAnsi" w:cstheme="minorBidi"/>
-          <w:i/>
-          <w:iCs/>
-          <w:color w:val="00B0F0"/>
-          <w:lang w:val="en-GB"/>
-        </w:rPr>
-        <w:t xml:space="preserve"> swerve to avoid her. The driver crashes into a bus and loses a wheel, which rolls across the road, pulls along a bag of dynamite, which was about to be used. The dynamite then explodes next to a lamppost, which shoots, like a rocket, through the window of the project teams office. The rocket hits the project leader in the head and the project leader, by mistake, deletes all the code, which has been written. The rocket continues through the office and finally lands on a shelf filled with super magnets, which then fall onto the server, which contains all the backups and removes them all.</w:t>
+        <w:t>The entire project could be ruined if a woman in labour runs across a road and a driver has to swerve to avoid her. The driver crashes into a bus and loses a wheel, which rolls across the road, pulls along a bag of dynamite, which was about to be used. The dynamite then explodes next to a lamppost, which shoots, like a rocket, through the window of the project teams office. The rocket hits the project leader in the head and the project leader, by mistake, deletes all the code, which has been written. The rocket continues through the office and finally lands on a shelf filled with super magnets, which then fall onto the server, which contains all the backups and removes them all.</w:t>
       </w:r>
       <w:r>
         <w:rPr>
@@ -8618,29 +8728,7 @@
           <w:color w:val="00B0F0"/>
           <w:lang w:val="en-GB"/>
         </w:rPr>
-        <w:t xml:space="preserve">Identify (at least) 4 risks to your project.  If you have time, add more, since the more you </w:t>
-      </w:r>
-      <w:proofErr w:type="gramStart"/>
-      <w:r>
-        <w:rPr>
-          <w:rFonts w:asciiTheme="minorHAnsi" w:hAnsiTheme="minorHAnsi" w:cstheme="minorBidi"/>
-          <w:i/>
-          <w:iCs/>
-          <w:color w:val="00B0F0"/>
-          <w:lang w:val="en-GB"/>
-        </w:rPr>
-        <w:t>are able to</w:t>
-      </w:r>
-      <w:proofErr w:type="gramEnd"/>
-      <w:r>
-        <w:rPr>
-          <w:rFonts w:asciiTheme="minorHAnsi" w:hAnsiTheme="minorHAnsi" w:cstheme="minorBidi"/>
-          <w:i/>
-          <w:iCs/>
-          <w:color w:val="00B0F0"/>
-          <w:lang w:val="en-GB"/>
-        </w:rPr>
-        <w:t xml:space="preserve"> identify at the start, the better you can plan for things to go wrong (and they usually do).  For each risk, state which type of risk it is and how you will treat/handle the risk.</w:t>
+        <w:t>Identify (at least) 4 risks to your project.  If you have time, add more, since the more you are able to identify at the start, the better you can plan for things to go wrong (and they usually do).  For each risk, state which type of risk it is and how you will treat/handle the risk.</w:t>
       </w:r>
     </w:p>
     <w:p>
@@ -9410,7 +9498,7 @@
 </file>
 
 <file path=word/endnotes.xml><?xml version="1.0" encoding="utf-8"?>
-<w:endnotes xmlns:wpc="http://schemas.microsoft.com/office/word/2010/wordprocessingCanvas" xmlns:cx="http://schemas.microsoft.com/office/drawing/2014/chartex" xmlns:cx1="http://schemas.microsoft.com/office/drawing/2015/9/8/chartex" xmlns:cx2="http://schemas.microsoft.com/office/drawing/2015/10/21/chartex" xmlns:cx3="http://schemas.microsoft.com/office/drawing/2016/5/9/chartex" xmlns:cx4="http://schemas.microsoft.com/office/drawing/2016/5/10/chartex" xmlns:cx5="http://schemas.microsoft.com/office/drawing/2016/5/11/chartex" xmlns:cx6="http://schemas.microsoft.com/office/drawing/2016/5/12/chartex" xmlns:cx7="http://schemas.microsoft.com/office/drawing/2016/5/13/chartex" xmlns:cx8="http://schemas.microsoft.com/office/drawing/2016/5/14/chartex" xmlns:mc="http://schemas.openxmlformats.org/markup-compatibility/2006" xmlns:aink="http://schemas.microsoft.com/office/drawing/2016/ink" xmlns:am3d="http://schemas.microsoft.com/office/drawing/2017/model3d" xmlns:o="urn:schemas-microsoft-com:office:office" xmlns:oel="http://schemas.microsoft.com/office/2019/extlst" xmlns:r="http://schemas.openxmlformats.org/officeDocument/2006/relationships" xmlns:m="http://schemas.openxmlformats.org/officeDocument/2006/math" xmlns:v="urn:schemas-microsoft-com:vml" xmlns:wp14="http://schemas.microsoft.com/office/word/2010/wordprocessingDrawing" xmlns:wp="http://schemas.openxmlformats.org/drawingml/2006/wordprocessingDrawing" xmlns:w10="urn:schemas-microsoft-com:office:word" xmlns:w="http://schemas.openxmlformats.org/wordprocessingml/2006/main" xmlns:w14="http://schemas.microsoft.com/office/word/2010/wordml" xmlns:w15="http://schemas.microsoft.com/office/word/2012/wordml" xmlns:w16cex="http://schemas.microsoft.com/office/word/2018/wordml/cex" xmlns:w16cid="http://schemas.microsoft.com/office/word/2016/wordml/cid" xmlns:w16="http://schemas.microsoft.com/office/word/2018/wordml" xmlns:w16du="http://schemas.microsoft.com/office/word/2023/wordml/word16du" xmlns:w16sdtdh="http://schemas.microsoft.com/office/word/2020/wordml/sdtdatahash" xmlns:w16sdtfl="http://schemas.microsoft.com/office/word/2024/wordml/sdtformatlock" xmlns:w16se="http://schemas.microsoft.com/office/word/2015/wordml/symex" xmlns:wpg="http://schemas.microsoft.com/office/word/2010/wordprocessingGroup" xmlns:wpi="http://schemas.microsoft.com/office/word/2010/wordprocessingInk" xmlns:wne="http://schemas.microsoft.com/office/word/2006/wordml" xmlns:wps="http://schemas.microsoft.com/office/word/2010/wordprocessingShape" mc:Ignorable="w14 w15 w16se w16cid w16 w16cex w16sdtdh w16sdtfl w16du wp14">
+<w:endnotes xmlns:wpc="http://schemas.microsoft.com/office/word/2010/wordprocessingCanvas" xmlns:cx="http://schemas.microsoft.com/office/drawing/2014/chartex" xmlns:cx1="http://schemas.microsoft.com/office/drawing/2015/9/8/chartex" xmlns:cx2="http://schemas.microsoft.com/office/drawing/2015/10/21/chartex" xmlns:cx3="http://schemas.microsoft.com/office/drawing/2016/5/9/chartex" xmlns:cx4="http://schemas.microsoft.com/office/drawing/2016/5/10/chartex" xmlns:cx5="http://schemas.microsoft.com/office/drawing/2016/5/11/chartex" xmlns:cx6="http://schemas.microsoft.com/office/drawing/2016/5/12/chartex" xmlns:cx7="http://schemas.microsoft.com/office/drawing/2016/5/13/chartex" xmlns:cx8="http://schemas.microsoft.com/office/drawing/2016/5/14/chartex" xmlns:mc="http://schemas.openxmlformats.org/markup-compatibility/2006" xmlns:aink="http://schemas.microsoft.com/office/drawing/2016/ink" xmlns:am3d="http://schemas.microsoft.com/office/drawing/2017/model3d" xmlns:o="urn:schemas-microsoft-com:office:office" xmlns:r="http://schemas.openxmlformats.org/officeDocument/2006/relationships" xmlns:m="http://schemas.openxmlformats.org/officeDocument/2006/math" xmlns:v="urn:schemas-microsoft-com:vml" xmlns:wp14="http://schemas.microsoft.com/office/word/2010/wordprocessingDrawing" xmlns:wp="http://schemas.openxmlformats.org/drawingml/2006/wordprocessingDrawing" xmlns:w10="urn:schemas-microsoft-com:office:word" xmlns:w="http://schemas.openxmlformats.org/wordprocessingml/2006/main" xmlns:w14="http://schemas.microsoft.com/office/word/2010/wordml" xmlns:w15="http://schemas.microsoft.com/office/word/2012/wordml" xmlns:w16cid="http://schemas.microsoft.com/office/word/2016/wordml/cid" xmlns:w16se="http://schemas.microsoft.com/office/word/2015/wordml/symex" xmlns:wpg="http://schemas.microsoft.com/office/word/2010/wordprocessingGroup" xmlns:wpi="http://schemas.microsoft.com/office/word/2010/wordprocessingInk" xmlns:wne="http://schemas.microsoft.com/office/word/2006/wordml" xmlns:wps="http://schemas.microsoft.com/office/word/2010/wordprocessingShape" mc:Ignorable="w14 w15 w16se w16cid wp14">
   <w:endnote w:type="separator" w:id="-1">
     <w:p>
       <w:r>
@@ -9429,7 +9517,7 @@
 </file>
 
 <file path=word/footnotes.xml><?xml version="1.0" encoding="utf-8"?>
-<w:footnotes xmlns:wpc="http://schemas.microsoft.com/office/word/2010/wordprocessingCanvas" xmlns:cx="http://schemas.microsoft.com/office/drawing/2014/chartex" xmlns:cx1="http://schemas.microsoft.com/office/drawing/2015/9/8/chartex" xmlns:cx2="http://schemas.microsoft.com/office/drawing/2015/10/21/chartex" xmlns:cx3="http://schemas.microsoft.com/office/drawing/2016/5/9/chartex" xmlns:cx4="http://schemas.microsoft.com/office/drawing/2016/5/10/chartex" xmlns:cx5="http://schemas.microsoft.com/office/drawing/2016/5/11/chartex" xmlns:cx6="http://schemas.microsoft.com/office/drawing/2016/5/12/chartex" xmlns:cx7="http://schemas.microsoft.com/office/drawing/2016/5/13/chartex" xmlns:cx8="http://schemas.microsoft.com/office/drawing/2016/5/14/chartex" xmlns:mc="http://schemas.openxmlformats.org/markup-compatibility/2006" xmlns:aink="http://schemas.microsoft.com/office/drawing/2016/ink" xmlns:am3d="http://schemas.microsoft.com/office/drawing/2017/model3d" xmlns:o="urn:schemas-microsoft-com:office:office" xmlns:oel="http://schemas.microsoft.com/office/2019/extlst" xmlns:r="http://schemas.openxmlformats.org/officeDocument/2006/relationships" xmlns:m="http://schemas.openxmlformats.org/officeDocument/2006/math" xmlns:v="urn:schemas-microsoft-com:vml" xmlns:wp14="http://schemas.microsoft.com/office/word/2010/wordprocessingDrawing" xmlns:wp="http://schemas.openxmlformats.org/drawingml/2006/wordprocessingDrawing" xmlns:w10="urn:schemas-microsoft-com:office:word" xmlns:w="http://schemas.openxmlformats.org/wordprocessingml/2006/main" xmlns:w14="http://schemas.microsoft.com/office/word/2010/wordml" xmlns:w15="http://schemas.microsoft.com/office/word/2012/wordml" xmlns:w16cex="http://schemas.microsoft.com/office/word/2018/wordml/cex" xmlns:w16cid="http://schemas.microsoft.com/office/word/2016/wordml/cid" xmlns:w16="http://schemas.microsoft.com/office/word/2018/wordml" xmlns:w16du="http://schemas.microsoft.com/office/word/2023/wordml/word16du" xmlns:w16sdtdh="http://schemas.microsoft.com/office/word/2020/wordml/sdtdatahash" xmlns:w16sdtfl="http://schemas.microsoft.com/office/word/2024/wordml/sdtformatlock" xmlns:w16se="http://schemas.microsoft.com/office/word/2015/wordml/symex" xmlns:wpg="http://schemas.microsoft.com/office/word/2010/wordprocessingGroup" xmlns:wpi="http://schemas.microsoft.com/office/word/2010/wordprocessingInk" xmlns:wne="http://schemas.microsoft.com/office/word/2006/wordml" xmlns:wps="http://schemas.microsoft.com/office/word/2010/wordprocessingShape" mc:Ignorable="w14 w15 w16se w16cid w16 w16cex w16sdtdh w16sdtfl w16du wp14">
+<w:footnotes xmlns:wpc="http://schemas.microsoft.com/office/word/2010/wordprocessingCanvas" xmlns:cx="http://schemas.microsoft.com/office/drawing/2014/chartex" xmlns:cx1="http://schemas.microsoft.com/office/drawing/2015/9/8/chartex" xmlns:cx2="http://schemas.microsoft.com/office/drawing/2015/10/21/chartex" xmlns:cx3="http://schemas.microsoft.com/office/drawing/2016/5/9/chartex" xmlns:cx4="http://schemas.microsoft.com/office/drawing/2016/5/10/chartex" xmlns:cx5="http://schemas.microsoft.com/office/drawing/2016/5/11/chartex" xmlns:cx6="http://schemas.microsoft.com/office/drawing/2016/5/12/chartex" xmlns:cx7="http://schemas.microsoft.com/office/drawing/2016/5/13/chartex" xmlns:cx8="http://schemas.microsoft.com/office/drawing/2016/5/14/chartex" xmlns:mc="http://schemas.openxmlformats.org/markup-compatibility/2006" xmlns:aink="http://schemas.microsoft.com/office/drawing/2016/ink" xmlns:am3d="http://schemas.microsoft.com/office/drawing/2017/model3d" xmlns:o="urn:schemas-microsoft-com:office:office" xmlns:r="http://schemas.openxmlformats.org/officeDocument/2006/relationships" xmlns:m="http://schemas.openxmlformats.org/officeDocument/2006/math" xmlns:v="urn:schemas-microsoft-com:vml" xmlns:wp14="http://schemas.microsoft.com/office/word/2010/wordprocessingDrawing" xmlns:wp="http://schemas.openxmlformats.org/drawingml/2006/wordprocessingDrawing" xmlns:w10="urn:schemas-microsoft-com:office:word" xmlns:w="http://schemas.openxmlformats.org/wordprocessingml/2006/main" xmlns:w14="http://schemas.microsoft.com/office/word/2010/wordml" xmlns:w15="http://schemas.microsoft.com/office/word/2012/wordml" xmlns:w16cid="http://schemas.microsoft.com/office/word/2016/wordml/cid" xmlns:w16se="http://schemas.microsoft.com/office/word/2015/wordml/symex" xmlns:wpg="http://schemas.microsoft.com/office/word/2010/wordprocessingGroup" xmlns:wpi="http://schemas.microsoft.com/office/word/2010/wordprocessingInk" xmlns:wne="http://schemas.microsoft.com/office/word/2006/wordml" xmlns:wps="http://schemas.microsoft.com/office/word/2010/wordprocessingShape" mc:Ignorable="w14 w15 w16se w16cid wp14">
   <w:footnote w:type="separator" w:id="-1">
     <w:p>
       <w:r>
@@ -9448,7 +9536,7 @@
 </file>
 
 <file path=word/numbering.xml><?xml version="1.0" encoding="utf-8"?>
-<w:numbering xmlns:wpc="http://schemas.microsoft.com/office/word/2010/wordprocessingCanvas" xmlns:cx="http://schemas.microsoft.com/office/drawing/2014/chartex" xmlns:cx1="http://schemas.microsoft.com/office/drawing/2015/9/8/chartex" xmlns:cx2="http://schemas.microsoft.com/office/drawing/2015/10/21/chartex" xmlns:cx3="http://schemas.microsoft.com/office/drawing/2016/5/9/chartex" xmlns:cx4="http://schemas.microsoft.com/office/drawing/2016/5/10/chartex" xmlns:cx5="http://schemas.microsoft.com/office/drawing/2016/5/11/chartex" xmlns:cx6="http://schemas.microsoft.com/office/drawing/2016/5/12/chartex" xmlns:cx7="http://schemas.microsoft.com/office/drawing/2016/5/13/chartex" xmlns:cx8="http://schemas.microsoft.com/office/drawing/2016/5/14/chartex" xmlns:mc="http://schemas.openxmlformats.org/markup-compatibility/2006" xmlns:aink="http://schemas.microsoft.com/office/drawing/2016/ink" xmlns:am3d="http://schemas.microsoft.com/office/drawing/2017/model3d" xmlns:o="urn:schemas-microsoft-com:office:office" xmlns:oel="http://schemas.microsoft.com/office/2019/extlst" xmlns:r="http://schemas.openxmlformats.org/officeDocument/2006/relationships" xmlns:m="http://schemas.openxmlformats.org/officeDocument/2006/math" xmlns:v="urn:schemas-microsoft-com:vml" xmlns:wp14="http://schemas.microsoft.com/office/word/2010/wordprocessingDrawing" xmlns:wp="http://schemas.openxmlformats.org/drawingml/2006/wordprocessingDrawing" xmlns:w10="urn:schemas-microsoft-com:office:word" xmlns:w="http://schemas.openxmlformats.org/wordprocessingml/2006/main" xmlns:w14="http://schemas.microsoft.com/office/word/2010/wordml" xmlns:w15="http://schemas.microsoft.com/office/word/2012/wordml" xmlns:w16cex="http://schemas.microsoft.com/office/word/2018/wordml/cex" xmlns:w16cid="http://schemas.microsoft.com/office/word/2016/wordml/cid" xmlns:w16="http://schemas.microsoft.com/office/word/2018/wordml" xmlns:w16du="http://schemas.microsoft.com/office/word/2023/wordml/word16du" xmlns:w16sdtdh="http://schemas.microsoft.com/office/word/2020/wordml/sdtdatahash" xmlns:w16sdtfl="http://schemas.microsoft.com/office/word/2024/wordml/sdtformatlock" xmlns:w16se="http://schemas.microsoft.com/office/word/2015/wordml/symex" xmlns:wpg="http://schemas.microsoft.com/office/word/2010/wordprocessingGroup" xmlns:wpi="http://schemas.microsoft.com/office/word/2010/wordprocessingInk" xmlns:wne="http://schemas.microsoft.com/office/word/2006/wordml" xmlns:wps="http://schemas.microsoft.com/office/word/2010/wordprocessingShape" mc:Ignorable="w14 w15 w16se w16cid w16 w16cex w16sdtdh w16sdtfl w16du wp14">
+<w:numbering xmlns:wpc="http://schemas.microsoft.com/office/word/2010/wordprocessingCanvas" xmlns:cx="http://schemas.microsoft.com/office/drawing/2014/chartex" xmlns:cx1="http://schemas.microsoft.com/office/drawing/2015/9/8/chartex" xmlns:cx2="http://schemas.microsoft.com/office/drawing/2015/10/21/chartex" xmlns:cx3="http://schemas.microsoft.com/office/drawing/2016/5/9/chartex" xmlns:cx4="http://schemas.microsoft.com/office/drawing/2016/5/10/chartex" xmlns:cx5="http://schemas.microsoft.com/office/drawing/2016/5/11/chartex" xmlns:cx6="http://schemas.microsoft.com/office/drawing/2016/5/12/chartex" xmlns:cx7="http://schemas.microsoft.com/office/drawing/2016/5/13/chartex" xmlns:cx8="http://schemas.microsoft.com/office/drawing/2016/5/14/chartex" xmlns:mc="http://schemas.openxmlformats.org/markup-compatibility/2006" xmlns:aink="http://schemas.microsoft.com/office/drawing/2016/ink" xmlns:am3d="http://schemas.microsoft.com/office/drawing/2017/model3d" xmlns:o="urn:schemas-microsoft-com:office:office" xmlns:r="http://schemas.openxmlformats.org/officeDocument/2006/relationships" xmlns:m="http://schemas.openxmlformats.org/officeDocument/2006/math" xmlns:v="urn:schemas-microsoft-com:vml" xmlns:wp14="http://schemas.microsoft.com/office/word/2010/wordprocessingDrawing" xmlns:wp="http://schemas.openxmlformats.org/drawingml/2006/wordprocessingDrawing" xmlns:w10="urn:schemas-microsoft-com:office:word" xmlns:w="http://schemas.openxmlformats.org/wordprocessingml/2006/main" xmlns:w14="http://schemas.microsoft.com/office/word/2010/wordml" xmlns:w15="http://schemas.microsoft.com/office/word/2012/wordml" xmlns:w16cid="http://schemas.microsoft.com/office/word/2016/wordml/cid" xmlns:w16se="http://schemas.microsoft.com/office/word/2015/wordml/symex" xmlns:wpg="http://schemas.microsoft.com/office/word/2010/wordprocessingGroup" xmlns:wpi="http://schemas.microsoft.com/office/word/2010/wordprocessingInk" xmlns:wne="http://schemas.microsoft.com/office/word/2006/wordml" xmlns:wps="http://schemas.microsoft.com/office/word/2010/wordprocessingShape" mc:Ignorable="w14 w15 w16se w16cid wp14">
   <w:abstractNum w:abstractNumId="0" w15:restartNumberingAfterBreak="0">
     <w:nsid w:val="028257A6"/>
     <w:multiLevelType w:val="hybridMultilevel"/>
@@ -10594,19 +10682,19 @@
       </w:rPr>
     </w:lvl>
   </w:abstractNum>
-  <w:num w:numId="1" w16cid:durableId="1250963855">
+  <w:num w:numId="1">
     <w:abstractNumId w:val="6"/>
   </w:num>
-  <w:num w:numId="2" w16cid:durableId="1978339430">
+  <w:num w:numId="2">
     <w:abstractNumId w:val="1"/>
   </w:num>
-  <w:num w:numId="3" w16cid:durableId="223496186">
+  <w:num w:numId="3">
     <w:abstractNumId w:val="7"/>
   </w:num>
-  <w:num w:numId="4" w16cid:durableId="1679843246">
+  <w:num w:numId="4">
     <w:abstractNumId w:val="9"/>
   </w:num>
-  <w:num w:numId="5" w16cid:durableId="1771856080">
+  <w:num w:numId="5">
     <w:abstractNumId w:val="9"/>
     <w:lvlOverride w:ilvl="0">
       <w:startOverride w:val="1"/>
@@ -10746,7 +10834,7 @@
       </w:lvl>
     </w:lvlOverride>
   </w:num>
-  <w:num w:numId="6" w16cid:durableId="943147470">
+  <w:num w:numId="6">
     <w:abstractNumId w:val="9"/>
     <w:lvlOverride w:ilvl="0">
       <w:startOverride w:val="1"/>
@@ -10886,7 +10974,7 @@
       </w:lvl>
     </w:lvlOverride>
   </w:num>
-  <w:num w:numId="7" w16cid:durableId="841549306">
+  <w:num w:numId="7">
     <w:abstractNumId w:val="9"/>
     <w:lvlOverride w:ilvl="0">
       <w:startOverride w:val="1"/>
@@ -11026,7 +11114,7 @@
       </w:lvl>
     </w:lvlOverride>
   </w:num>
-  <w:num w:numId="8" w16cid:durableId="238684668">
+  <w:num w:numId="8">
     <w:abstractNumId w:val="9"/>
     <w:lvlOverride w:ilvl="0">
       <w:startOverride w:val="1"/>
@@ -11166,29 +11254,29 @@
       </w:lvl>
     </w:lvlOverride>
   </w:num>
-  <w:num w:numId="9" w16cid:durableId="227230188">
+  <w:num w:numId="9">
     <w:abstractNumId w:val="3"/>
   </w:num>
-  <w:num w:numId="10" w16cid:durableId="1695570746">
+  <w:num w:numId="10">
     <w:abstractNumId w:val="8"/>
   </w:num>
-  <w:num w:numId="11" w16cid:durableId="46730270">
+  <w:num w:numId="11">
     <w:abstractNumId w:val="5"/>
   </w:num>
-  <w:num w:numId="12" w16cid:durableId="1658847583">
+  <w:num w:numId="12">
     <w:abstractNumId w:val="4"/>
   </w:num>
-  <w:num w:numId="13" w16cid:durableId="690643624">
+  <w:num w:numId="13">
     <w:abstractNumId w:val="0"/>
   </w:num>
-  <w:num w:numId="14" w16cid:durableId="1973246598">
+  <w:num w:numId="14">
     <w:abstractNumId w:val="2"/>
   </w:num>
 </w:numbering>
 </file>
 
 <file path=word/styles.xml><?xml version="1.0" encoding="utf-8"?>
-<w:styles xmlns:mc="http://schemas.openxmlformats.org/markup-compatibility/2006" xmlns:r="http://schemas.openxmlformats.org/officeDocument/2006/relationships" xmlns:w="http://schemas.openxmlformats.org/wordprocessingml/2006/main" xmlns:w14="http://schemas.microsoft.com/office/word/2010/wordml" xmlns:w15="http://schemas.microsoft.com/office/word/2012/wordml" xmlns:w16cex="http://schemas.microsoft.com/office/word/2018/wordml/cex" xmlns:w16cid="http://schemas.microsoft.com/office/word/2016/wordml/cid" xmlns:w16="http://schemas.microsoft.com/office/word/2018/wordml" xmlns:w16du="http://schemas.microsoft.com/office/word/2023/wordml/word16du" xmlns:w16sdtdh="http://schemas.microsoft.com/office/word/2020/wordml/sdtdatahash" xmlns:w16sdtfl="http://schemas.microsoft.com/office/word/2024/wordml/sdtformatlock" xmlns:w16se="http://schemas.microsoft.com/office/word/2015/wordml/symex" mc:Ignorable="w14 w15 w16se w16cid w16 w16cex w16sdtdh w16sdtfl w16du">
+<w:styles xmlns:mc="http://schemas.openxmlformats.org/markup-compatibility/2006" xmlns:r="http://schemas.openxmlformats.org/officeDocument/2006/relationships" xmlns:w="http://schemas.openxmlformats.org/wordprocessingml/2006/main" xmlns:w14="http://schemas.microsoft.com/office/word/2010/wordml" xmlns:w15="http://schemas.microsoft.com/office/word/2012/wordml" xmlns:w16cid="http://schemas.microsoft.com/office/word/2016/wordml/cid" xmlns:w16se="http://schemas.microsoft.com/office/word/2015/wordml/symex" mc:Ignorable="w14 w15 w16se w16cid">
   <w:docDefaults>
     <w:rPrDefault>
       <w:rPr>
@@ -11200,7 +11288,7 @@
     </w:rPrDefault>
     <w:pPrDefault/>
   </w:docDefaults>
-  <w:latentStyles w:defLockedState="0" w:defUIPriority="99" w:defSemiHidden="0" w:defUnhideWhenUsed="0" w:defQFormat="0" w:count="376">
+  <w:latentStyles w:defLockedState="0" w:defUIPriority="99" w:defSemiHidden="0" w:defUnhideWhenUsed="0" w:defQFormat="0" w:count="375">
     <w:lsdException w:name="Normal" w:uiPriority="0" w:qFormat="1"/>
     <w:lsdException w:name="heading 1" w:uiPriority="9" w:qFormat="1"/>
     <w:lsdException w:name="heading 2" w:semiHidden="1" w:uiPriority="9" w:unhideWhenUsed="1" w:qFormat="1"/>
@@ -11576,7 +11664,6 @@
     <w:lsdException w:name="Smart Hyperlink" w:semiHidden="1" w:unhideWhenUsed="1"/>
     <w:lsdException w:name="Hashtag" w:semiHidden="1" w:unhideWhenUsed="1"/>
     <w:lsdException w:name="Unresolved Mention" w:semiHidden="1" w:unhideWhenUsed="1"/>
-    <w:lsdException w:name="Smart Link" w:semiHidden="1" w:unhideWhenUsed="1"/>
   </w:latentStyles>
   <w:style w:type="paragraph" w:default="1" w:styleId="Normal">
     <w:name w:val="Normal"/>
@@ -12324,7 +12411,7 @@
 </file>
 
 <file path=customXml/itemProps1.xml><?xml version="1.0" encoding="utf-8"?>
-<ds:datastoreItem xmlns:ds="http://schemas.openxmlformats.org/officeDocument/2006/customXml" ds:itemID="{C974C3AF-D573-4189-970F-B145E7C0B661}">
+<ds:datastoreItem xmlns:ds="http://schemas.openxmlformats.org/officeDocument/2006/customXml" ds:itemID="{CE80EFA0-B2CA-4872-BBA1-1B01AE509719}">
   <ds:schemaRefs>
     <ds:schemaRef ds:uri="http://schemas.openxmlformats.org/officeDocument/2006/bibliography"/>
   </ds:schemaRefs>

--- a/Documentation/The Ripple Effect - BUSINESS CASE.docx
+++ b/Documentation/The Ripple Effect - BUSINESS CASE.docx
@@ -563,15 +563,7 @@
         <w:rPr>
           <w:lang w:val="en-GB"/>
         </w:rPr>
-        <w:t xml:space="preserve"> is quite popular due to t</w:t>
-      </w:r>
-      <w:bookmarkStart w:id="0" w:name="_GoBack"/>
-      <w:bookmarkEnd w:id="0"/>
-      <w:r>
-        <w:rPr>
-          <w:lang w:val="en-GB"/>
-        </w:rPr>
-        <w:t>he co</w:t>
+        <w:t xml:space="preserve"> is quite popular due to the co</w:t>
       </w:r>
       <w:r>
         <w:rPr>
@@ -1997,11 +1989,9 @@
       <w:r>
         <w:t xml:space="preserve">Most pool owners find it hard to figure out how much of each chemical to use, especially if their pool size changes or they add water often. Small mistakes, like missing a chlorine dose or not checking pH, can quickly turn into bigger problems. Algae is an obvious sign of poor maintenance. It makes the water green and cloudy, clogs filters, requires more cleaning, and can even damage pool </w:t>
       </w:r>
-      <w:proofErr w:type="gramStart"/>
-      <w:r>
-        <w:t>surfaces</w:t>
-      </w:r>
-      <w:proofErr w:type="gramEnd"/>
+      <w:r>
+        <w:t>surface</w:t>
+      </w:r>
       <w:r>
         <w:t xml:space="preserve"> over time.</w:t>
       </w:r>
@@ -2038,11 +2028,11 @@
         <w:lastRenderedPageBreak/>
         <w:t xml:space="preserve">The problem is not that there aren’t enough pool maintenance options, but that they are spread out. In South Africa, </w:t>
       </w:r>
-      <w:bookmarkStart w:id="1" w:name="_Hlk207023184"/>
+      <w:bookmarkStart w:id="0" w:name="_Hlk207023184"/>
       <w:r>
         <w:t>there isn’t one platform that covers everything, from DIY water testing and advice to booking trusted service providers. A digital, all-in-one solution would help homeowners track chemical levels, plan maintenance, and book professionals easily. For businesses, it would provide a clear marketplace, help them find more customers, and make managing work and supplies simpler.</w:t>
       </w:r>
-      <w:bookmarkEnd w:id="1"/>
+      <w:bookmarkEnd w:id="0"/>
     </w:p>
     <w:p>
       <w:pPr>
@@ -2989,12 +2979,6 @@
         <w:rPr>
           <w:lang w:val="en-GB"/>
         </w:rPr>
-        <w:t xml:space="preserve"> </w:t>
-      </w:r>
-      <w:r>
-        <w:rPr>
-          <w:lang w:val="en-GB"/>
-        </w:rPr>
         <w:tab/>
       </w:r>
       <w:r>
@@ -3181,7 +3165,6 @@
         </w:rPr>
         <w:t xml:space="preserve">We should adapt its focus on precise chemical calculations and correct water balance principles. </w:t>
       </w:r>
-      <w:proofErr w:type="spellStart"/>
       <w:r>
         <w:rPr>
           <w:i/>
@@ -3193,14 +3176,7 @@
         <w:rPr>
           <w:lang w:val="en-GB"/>
         </w:rPr>
-        <w:t>'s</w:t>
-      </w:r>
-      <w:proofErr w:type="spellEnd"/>
-      <w:r>
-        <w:rPr>
-          <w:lang w:val="en-GB"/>
-        </w:rPr>
-        <w:t xml:space="preserve"> water chemistry calculator must be scientifically sound and highly reliable.</w:t>
+        <w:t>'s water chemistry calculator must be scientifically sound and highly reliable.</w:t>
       </w:r>
     </w:p>
     <w:p>
@@ -3360,13 +3336,6 @@
         </w:rPr>
         <w:t>We can include this in our application and extend it to be more functional for other metrics.</w:t>
       </w:r>
-    </w:p>
-    <w:p>
-      <w:pPr>
-        <w:rPr>
-          <w:lang w:val="en-GB"/>
-        </w:rPr>
-      </w:pPr>
     </w:p>
     <w:p>
       <w:pPr>
@@ -3412,82 +3381,82 @@
           <w:b/>
           <w:lang w:val="en-GB"/>
         </w:rPr>
+        <w:t>Exclusivity:</w:t>
+      </w:r>
+      <w:r>
+        <w:rPr>
+          <w:lang w:val="en-GB"/>
+        </w:rPr>
+        <w:t xml:space="preserve"> </w:t>
+      </w:r>
+      <w:r>
+        <w:rPr>
+          <w:lang w:val="en-GB"/>
+        </w:rPr>
+        <w:t xml:space="preserve">The main issue we identified with </w:t>
+      </w:r>
+      <w:r>
+        <w:rPr>
+          <w:i/>
+          <w:lang w:val="en-GB"/>
+        </w:rPr>
+        <w:t>Orenda</w:t>
+      </w:r>
+      <w:r>
+        <w:rPr>
+          <w:i/>
+          <w:lang w:val="en-GB"/>
+        </w:rPr>
+        <w:t xml:space="preserve"> </w:t>
+      </w:r>
+      <w:r>
+        <w:rPr>
+          <w:lang w:val="en-GB"/>
+        </w:rPr>
+        <w:t xml:space="preserve">is that it is extremely </w:t>
+      </w:r>
+      <w:r>
+        <w:rPr>
+          <w:lang w:val="en-GB"/>
+        </w:rPr>
+        <w:t>focused</w:t>
+      </w:r>
+      <w:r>
+        <w:rPr>
+          <w:lang w:val="en-GB"/>
+        </w:rPr>
+        <w:t xml:space="preserve"> on </w:t>
+      </w:r>
+      <w:r>
+        <w:rPr>
+          <w:lang w:val="en-GB"/>
+        </w:rPr>
+        <w:t xml:space="preserve">the company’s </w:t>
+      </w:r>
+      <w:r>
+        <w:rPr>
+          <w:lang w:val="en-GB"/>
+        </w:rPr>
+        <w:t>specific chemical product line</w:t>
+      </w:r>
+      <w:r>
+        <w:rPr>
+          <w:lang w:val="en-GB"/>
+        </w:rPr>
+        <w:t>, not offering alternatives at better price ranges.</w:t>
+      </w:r>
+      <w:r>
+        <w:rPr>
+          <w:lang w:val="en-GB"/>
+        </w:rPr>
+        <w:t xml:space="preserve"> </w:t>
+      </w:r>
+      <w:r>
+        <w:rPr>
+          <w:b/>
+          <w:lang w:val="en-GB"/>
+        </w:rPr>
         <w:lastRenderedPageBreak/>
-        <w:t>Exclusivity:</w:t>
-      </w:r>
-      <w:r>
-        <w:rPr>
-          <w:lang w:val="en-GB"/>
-        </w:rPr>
-        <w:t xml:space="preserve"> </w:t>
-      </w:r>
-      <w:r>
-        <w:rPr>
-          <w:lang w:val="en-GB"/>
-        </w:rPr>
-        <w:t xml:space="preserve">The main issue we identified with </w:t>
-      </w:r>
-      <w:r>
-        <w:rPr>
-          <w:i/>
-          <w:lang w:val="en-GB"/>
-        </w:rPr>
-        <w:t>Orenda</w:t>
-      </w:r>
-      <w:r>
-        <w:rPr>
-          <w:i/>
-          <w:lang w:val="en-GB"/>
-        </w:rPr>
-        <w:t xml:space="preserve"> </w:t>
-      </w:r>
-      <w:r>
-        <w:rPr>
-          <w:lang w:val="en-GB"/>
-        </w:rPr>
-        <w:t xml:space="preserve">is that it is extremely </w:t>
-      </w:r>
-      <w:r>
-        <w:rPr>
-          <w:lang w:val="en-GB"/>
-        </w:rPr>
-        <w:t>focused</w:t>
-      </w:r>
-      <w:r>
-        <w:rPr>
-          <w:lang w:val="en-GB"/>
-        </w:rPr>
-        <w:t xml:space="preserve"> on </w:t>
-      </w:r>
-      <w:r>
-        <w:rPr>
-          <w:lang w:val="en-GB"/>
-        </w:rPr>
-        <w:t xml:space="preserve">the company’s </w:t>
-      </w:r>
-      <w:r>
-        <w:rPr>
-          <w:lang w:val="en-GB"/>
-        </w:rPr>
-        <w:t>specific chemical product line</w:t>
-      </w:r>
-      <w:r>
-        <w:rPr>
-          <w:lang w:val="en-GB"/>
-        </w:rPr>
-        <w:t>, not offering alternatives at better price ranges.</w:t>
-      </w:r>
-      <w:r>
-        <w:rPr>
-          <w:lang w:val="en-GB"/>
-        </w:rPr>
-        <w:t xml:space="preserve"> </w:t>
-      </w:r>
-      <w:r>
-        <w:rPr>
-          <w:b/>
-          <w:lang w:val="en-GB"/>
-        </w:rPr>
         <w:t>Figure 1.3</w:t>
       </w:r>
       <w:r>
@@ -3919,15 +3888,15 @@
     <w:p>
       <w:pPr>
         <w:rPr>
-          <w:lang w:val="en-GB"/>
-        </w:rPr>
-      </w:pPr>
-      <w:r>
-        <w:rPr>
-          <w:b/>
-          <w:lang w:val="en-GB"/>
-        </w:rPr>
-        <w:lastRenderedPageBreak/>
+          <w:b/>
+          <w:lang w:val="en-GB"/>
+        </w:rPr>
+      </w:pPr>
+      <w:r>
+        <w:rPr>
+          <w:b/>
+          <w:lang w:val="en-GB"/>
+        </w:rPr>
         <w:t>Figure 2.1</w:t>
       </w:r>
       <w:r>
@@ -3987,6 +3956,13 @@
         </w:rPr>
         <w:t>Figure 2.3</w:t>
       </w:r>
+    </w:p>
+    <w:p>
+      <w:pPr>
+        <w:rPr>
+          <w:lang w:val="en-GB"/>
+        </w:rPr>
+      </w:pPr>
     </w:p>
     <w:p>
       <w:pPr>
@@ -4846,13 +4822,6 @@
     <w:p>
       <w:pPr>
         <w:rPr>
-          <w:lang w:val="en-GB"/>
-        </w:rPr>
-      </w:pPr>
-    </w:p>
-    <w:p>
-      <w:pPr>
-        <w:rPr>
           <w:sz w:val="28"/>
           <w:szCs w:val="28"/>
           <w:u w:val="single"/>
@@ -5341,7 +5310,6 @@
         </w:rPr>
         <w:t xml:space="preserve"> singular focus on DIY is a flaw from a business perspective, and </w:t>
       </w:r>
-      <w:proofErr w:type="spellStart"/>
       <w:r>
         <w:rPr>
           <w:i/>
@@ -5349,7 +5317,6 @@
         </w:rPr>
         <w:t>SplashScreen’s</w:t>
       </w:r>
-      <w:proofErr w:type="spellEnd"/>
       <w:r>
         <w:rPr>
           <w:lang w:val="en-GB"/>
@@ -5415,6 +5382,7 @@
           <w:lang w:val="en-GB"/>
         </w:rPr>
       </w:pPr>
+      <w:bookmarkStart w:id="1" w:name="_Hlk207197640"/>
       <w:r>
         <w:rPr>
           <w:rFonts w:asciiTheme="minorHAnsi" w:hAnsiTheme="minorHAnsi" w:cstheme="minorBidi"/>
@@ -5539,458 +5507,6 @@
     </w:p>
     <w:p>
       <w:pPr>
-        <w:pStyle w:val="List-Item-1-ItemPara-XY"/>
-        <w:numPr>
-          <w:ilvl w:val="0"/>
-          <w:numId w:val="0"/>
-        </w:numPr>
-        <w:jc w:val="both"/>
-        <w:rPr>
-          <w:rFonts w:asciiTheme="minorHAnsi" w:hAnsiTheme="minorHAnsi"/>
-          <w:color w:val="auto"/>
-          <w:lang w:val="en-GB"/>
-        </w:rPr>
-      </w:pPr>
-      <w:r>
-        <w:rPr>
-          <w:rFonts w:asciiTheme="minorHAnsi" w:hAnsiTheme="minorHAnsi"/>
-          <w:color w:val="auto"/>
-          <w:lang w:val="en-GB"/>
-        </w:rPr>
-        <w:t xml:space="preserve">We are </w:t>
-      </w:r>
-      <w:r>
-        <w:rPr>
-          <w:rFonts w:asciiTheme="minorHAnsi" w:hAnsiTheme="minorHAnsi"/>
-          <w:color w:val="auto"/>
-          <w:lang w:val="en-GB"/>
-        </w:rPr>
-        <w:t xml:space="preserve">creating a project plan to help us create the best solution for our application to provide </w:t>
-      </w:r>
-      <w:r>
-        <w:rPr>
-          <w:rFonts w:asciiTheme="minorHAnsi" w:hAnsiTheme="minorHAnsi"/>
-          <w:color w:val="auto"/>
-          <w:lang w:val="en-GB"/>
-        </w:rPr>
-        <w:t xml:space="preserve">a great experience for our clients. We are aiming to deliver </w:t>
-      </w:r>
-      <w:r>
-        <w:rPr>
-          <w:rFonts w:asciiTheme="minorHAnsi" w:hAnsiTheme="minorHAnsi"/>
-          <w:color w:val="auto"/>
-          <w:lang w:val="en-GB"/>
-        </w:rPr>
-        <w:t>a system that can capture data of amount of water a pool contains and its ph. levels to manage it</w:t>
-      </w:r>
-      <w:r>
-        <w:rPr>
-          <w:rFonts w:asciiTheme="minorHAnsi" w:hAnsiTheme="minorHAnsi"/>
-          <w:color w:val="auto"/>
-          <w:lang w:val="en-GB"/>
-        </w:rPr>
-        <w:t xml:space="preserve"> chlorine levels. The different </w:t>
-      </w:r>
-      <w:r>
-        <w:rPr>
-          <w:rFonts w:asciiTheme="minorHAnsi" w:hAnsiTheme="minorHAnsi"/>
-          <w:color w:val="auto"/>
-          <w:lang w:val="en-GB"/>
-        </w:rPr>
-        <w:t xml:space="preserve">pool equipment </w:t>
-      </w:r>
-      <w:r>
-        <w:rPr>
-          <w:rFonts w:asciiTheme="minorHAnsi" w:hAnsiTheme="minorHAnsi"/>
-          <w:color w:val="auto"/>
-          <w:lang w:val="en-GB"/>
-        </w:rPr>
-        <w:t xml:space="preserve">to keep track of and maintain as well as being able to book and register clients and staff members for companies. Companies will be able to manage their </w:t>
-      </w:r>
-      <w:r>
-        <w:rPr>
-          <w:rFonts w:asciiTheme="minorHAnsi" w:hAnsiTheme="minorHAnsi"/>
-          <w:color w:val="auto"/>
-          <w:lang w:val="en-GB"/>
-        </w:rPr>
-        <w:t>employees’</w:t>
-      </w:r>
-      <w:r>
-        <w:rPr>
-          <w:rFonts w:asciiTheme="minorHAnsi" w:hAnsiTheme="minorHAnsi"/>
-          <w:color w:val="auto"/>
-          <w:lang w:val="en-GB"/>
-        </w:rPr>
-        <w:t xml:space="preserve"> schedules and plan </w:t>
-      </w:r>
-      <w:r>
-        <w:rPr>
-          <w:rFonts w:asciiTheme="minorHAnsi" w:hAnsiTheme="minorHAnsi"/>
-          <w:color w:val="auto"/>
-          <w:lang w:val="en-GB"/>
-        </w:rPr>
-        <w:t>for maintaining different clients’ schedules. We will also</w:t>
-      </w:r>
-      <w:r>
-        <w:rPr>
-          <w:rFonts w:asciiTheme="minorHAnsi" w:hAnsiTheme="minorHAnsi"/>
-          <w:color w:val="auto"/>
-          <w:lang w:val="en-GB"/>
-        </w:rPr>
-        <w:t xml:space="preserve"> be including a weather app and </w:t>
-      </w:r>
-      <w:r>
-        <w:rPr>
-          <w:rFonts w:asciiTheme="minorHAnsi" w:hAnsiTheme="minorHAnsi"/>
-          <w:color w:val="auto"/>
-          <w:highlight w:val="yellow"/>
-          <w:lang w:val="en-GB"/>
-        </w:rPr>
-        <w:t>app store?</w:t>
-      </w:r>
-      <w:r>
-        <w:rPr>
-          <w:rFonts w:asciiTheme="minorHAnsi" w:hAnsiTheme="minorHAnsi"/>
-          <w:color w:val="auto"/>
-          <w:lang w:val="en-GB"/>
-        </w:rPr>
-        <w:t xml:space="preserve"> </w:t>
-      </w:r>
-      <w:r>
-        <w:rPr>
-          <w:rFonts w:asciiTheme="minorHAnsi" w:hAnsiTheme="minorHAnsi"/>
-          <w:color w:val="auto"/>
-          <w:lang w:val="en-GB"/>
-        </w:rPr>
-        <w:t>to keep track of pool care and replacement of existing equipment.</w:t>
-      </w:r>
-    </w:p>
-    <w:p>
-      <w:pPr>
-        <w:pStyle w:val="List-Item-1-ItemPara-XY"/>
-        <w:numPr>
-          <w:ilvl w:val="0"/>
-          <w:numId w:val="0"/>
-        </w:numPr>
-        <w:jc w:val="both"/>
-        <w:rPr>
-          <w:rFonts w:asciiTheme="minorHAnsi" w:hAnsiTheme="minorHAnsi"/>
-          <w:color w:val="auto"/>
-          <w:lang w:val="en-GB"/>
-        </w:rPr>
-      </w:pPr>
-      <w:r>
-        <w:rPr>
-          <w:rFonts w:asciiTheme="minorHAnsi" w:hAnsiTheme="minorHAnsi"/>
-          <w:color w:val="auto"/>
-          <w:lang w:val="en-GB"/>
-        </w:rPr>
-        <w:t xml:space="preserve">We will be slitting up parts of the </w:t>
-      </w:r>
-      <w:r>
-        <w:rPr>
-          <w:rFonts w:asciiTheme="minorHAnsi" w:hAnsiTheme="minorHAnsi"/>
-          <w:color w:val="auto"/>
-          <w:lang w:val="en-GB"/>
-        </w:rPr>
-        <w:t xml:space="preserve">project into sections between everyone and setting deadlines to allow for a smooth working schedule allowing for a smooth and quick </w:t>
-      </w:r>
-      <w:r>
-        <w:rPr>
-          <w:rFonts w:asciiTheme="minorHAnsi" w:hAnsiTheme="minorHAnsi"/>
-          <w:color w:val="auto"/>
-          <w:lang w:val="en-GB"/>
-        </w:rPr>
-        <w:t xml:space="preserve">progression of the project. </w:t>
-      </w:r>
-      <w:proofErr w:type="gramStart"/>
-      <w:r>
-        <w:rPr>
-          <w:rFonts w:asciiTheme="minorHAnsi" w:hAnsiTheme="minorHAnsi"/>
-          <w:color w:val="auto"/>
-          <w:lang w:val="en-GB"/>
-        </w:rPr>
-        <w:t>Thus</w:t>
-      </w:r>
-      <w:proofErr w:type="gramEnd"/>
-      <w:r>
-        <w:rPr>
-          <w:rFonts w:asciiTheme="minorHAnsi" w:hAnsiTheme="minorHAnsi"/>
-          <w:color w:val="auto"/>
-          <w:lang w:val="en-GB"/>
-        </w:rPr>
-        <w:t xml:space="preserve"> allowing for the project to be delivered on time</w:t>
-      </w:r>
-      <w:r>
-        <w:rPr>
-          <w:rFonts w:asciiTheme="minorHAnsi" w:hAnsiTheme="minorHAnsi"/>
-          <w:color w:val="auto"/>
-          <w:lang w:val="en-GB"/>
-        </w:rPr>
-        <w:t>.</w:t>
-      </w:r>
-    </w:p>
-    <w:p>
-      <w:pPr>
-        <w:pStyle w:val="List-Item-1-ItemPara-XY"/>
-        <w:numPr>
-          <w:ilvl w:val="0"/>
-          <w:numId w:val="0"/>
-        </w:numPr>
-        <w:jc w:val="both"/>
-        <w:rPr>
-          <w:rFonts w:asciiTheme="minorHAnsi" w:hAnsiTheme="minorHAnsi"/>
-          <w:color w:val="auto"/>
-          <w:lang w:val="en-GB"/>
-        </w:rPr>
-      </w:pPr>
-      <w:r>
-        <w:rPr>
-          <w:rFonts w:asciiTheme="minorHAnsi" w:hAnsiTheme="minorHAnsi"/>
-          <w:color w:val="auto"/>
-          <w:lang w:val="en-GB"/>
-        </w:rPr>
-        <w:t>We have slit the project between the 3 members working on it, Liné</w:t>
-      </w:r>
-      <w:r>
-        <w:rPr>
-          <w:rFonts w:asciiTheme="minorHAnsi" w:hAnsiTheme="minorHAnsi"/>
-          <w:color w:val="auto"/>
-          <w:lang w:val="en-GB"/>
-        </w:rPr>
-        <w:t xml:space="preserve">, Juanette and Tino, to allow everyone to do their part. All three of us will be working on the documentation and </w:t>
-      </w:r>
-      <w:r>
-        <w:rPr>
-          <w:rFonts w:asciiTheme="minorHAnsi" w:hAnsiTheme="minorHAnsi"/>
-          <w:color w:val="auto"/>
-          <w:lang w:val="en-GB"/>
-        </w:rPr>
-        <w:t>coding</w:t>
-      </w:r>
-      <w:r>
-        <w:rPr>
-          <w:rFonts w:asciiTheme="minorHAnsi" w:hAnsiTheme="minorHAnsi"/>
-          <w:color w:val="auto"/>
-          <w:lang w:val="en-GB"/>
-        </w:rPr>
-        <w:t xml:space="preserve"> as well as giving our selves main roles to focus on. Liné will be </w:t>
-      </w:r>
-      <w:r>
-        <w:rPr>
-          <w:rFonts w:asciiTheme="minorHAnsi" w:hAnsiTheme="minorHAnsi"/>
-          <w:color w:val="auto"/>
-          <w:lang w:val="en-GB"/>
-        </w:rPr>
-        <w:t xml:space="preserve">focusing on the </w:t>
-      </w:r>
-      <w:r>
-        <w:rPr>
-          <w:rFonts w:asciiTheme="minorHAnsi" w:hAnsiTheme="minorHAnsi"/>
-          <w:color w:val="auto"/>
-          <w:highlight w:val="yellow"/>
-          <w:lang w:val="en-GB"/>
-        </w:rPr>
-        <w:t>[insert role]</w:t>
-      </w:r>
-      <w:r>
-        <w:rPr>
-          <w:rFonts w:asciiTheme="minorHAnsi" w:hAnsiTheme="minorHAnsi"/>
-          <w:color w:val="auto"/>
-          <w:lang w:val="en-GB"/>
-        </w:rPr>
-        <w:t>. Juanette will be working on the</w:t>
-      </w:r>
-      <w:r>
-        <w:rPr>
-          <w:rFonts w:asciiTheme="minorHAnsi" w:hAnsiTheme="minorHAnsi"/>
-          <w:color w:val="auto"/>
-          <w:lang w:val="en-GB"/>
-        </w:rPr>
-        <w:t xml:space="preserve"> </w:t>
-      </w:r>
-      <w:r>
-        <w:rPr>
-          <w:rFonts w:asciiTheme="minorHAnsi" w:hAnsiTheme="minorHAnsi"/>
-          <w:color w:val="auto"/>
-          <w:highlight w:val="yellow"/>
-          <w:lang w:val="en-GB"/>
-        </w:rPr>
-        <w:t>[insert role]</w:t>
-      </w:r>
-      <w:r>
-        <w:rPr>
-          <w:rFonts w:asciiTheme="minorHAnsi" w:hAnsiTheme="minorHAnsi"/>
-          <w:color w:val="auto"/>
-          <w:lang w:val="en-GB"/>
-        </w:rPr>
-        <w:t>, also communicates with client</w:t>
-      </w:r>
-      <w:r>
-        <w:rPr>
-          <w:rFonts w:asciiTheme="minorHAnsi" w:hAnsiTheme="minorHAnsi"/>
-          <w:color w:val="auto"/>
-          <w:lang w:val="en-GB"/>
-        </w:rPr>
-        <w:t xml:space="preserve">. Tino will be our main coder and </w:t>
-      </w:r>
-      <w:r>
-        <w:rPr>
-          <w:rFonts w:asciiTheme="minorHAnsi" w:hAnsiTheme="minorHAnsi"/>
-          <w:color w:val="auto"/>
-          <w:lang w:val="en-GB"/>
-        </w:rPr>
-        <w:t>proofreader</w:t>
-      </w:r>
-      <w:r>
-        <w:rPr>
-          <w:rFonts w:asciiTheme="minorHAnsi" w:hAnsiTheme="minorHAnsi"/>
-          <w:color w:val="auto"/>
-          <w:lang w:val="en-GB"/>
-        </w:rPr>
-        <w:t>.</w:t>
-      </w:r>
-    </w:p>
-    <w:p>
-      <w:pPr>
-        <w:pStyle w:val="List-Item-1-ItemPara-XY"/>
-        <w:numPr>
-          <w:ilvl w:val="0"/>
-          <w:numId w:val="0"/>
-        </w:numPr>
-        <w:jc w:val="both"/>
-        <w:rPr>
-          <w:rFonts w:asciiTheme="minorHAnsi" w:hAnsiTheme="minorHAnsi"/>
-          <w:color w:val="auto"/>
-          <w:lang w:val="en-GB"/>
-        </w:rPr>
-      </w:pPr>
-      <w:r>
-        <w:rPr>
-          <w:rFonts w:asciiTheme="minorHAnsi" w:hAnsiTheme="minorHAnsi"/>
-          <w:color w:val="auto"/>
-          <w:lang w:val="en-GB"/>
-        </w:rPr>
-        <w:lastRenderedPageBreak/>
-        <w:t xml:space="preserve">The miles </w:t>
-      </w:r>
-      <w:proofErr w:type="gramStart"/>
-      <w:r>
-        <w:rPr>
-          <w:rFonts w:asciiTheme="minorHAnsi" w:hAnsiTheme="minorHAnsi"/>
-          <w:color w:val="auto"/>
-          <w:lang w:val="en-GB"/>
-        </w:rPr>
-        <w:t>stone</w:t>
-      </w:r>
-      <w:r>
-        <w:rPr>
-          <w:rFonts w:asciiTheme="minorHAnsi" w:hAnsiTheme="minorHAnsi"/>
-          <w:color w:val="auto"/>
-          <w:lang w:val="en-GB"/>
-        </w:rPr>
-        <w:t>s</w:t>
-      </w:r>
-      <w:proofErr w:type="gramEnd"/>
-      <w:r>
-        <w:rPr>
-          <w:rFonts w:asciiTheme="minorHAnsi" w:hAnsiTheme="minorHAnsi"/>
-          <w:color w:val="auto"/>
-          <w:lang w:val="en-GB"/>
-        </w:rPr>
-        <w:t xml:space="preserve"> we have set is slit between </w:t>
-      </w:r>
-      <w:r>
-        <w:rPr>
-          <w:rFonts w:asciiTheme="minorHAnsi" w:hAnsiTheme="minorHAnsi"/>
-          <w:color w:val="auto"/>
-          <w:lang w:val="en-GB"/>
-        </w:rPr>
-        <w:t>3</w:t>
-      </w:r>
-      <w:r>
-        <w:rPr>
-          <w:rFonts w:asciiTheme="minorHAnsi" w:hAnsiTheme="minorHAnsi"/>
-          <w:color w:val="auto"/>
-          <w:lang w:val="en-GB"/>
-        </w:rPr>
-        <w:t xml:space="preserve"> parts</w:t>
-      </w:r>
-      <w:r>
-        <w:rPr>
-          <w:rFonts w:asciiTheme="minorHAnsi" w:hAnsiTheme="minorHAnsi"/>
-          <w:color w:val="auto"/>
-          <w:lang w:val="en-GB"/>
-        </w:rPr>
-        <w:t xml:space="preserve">, part 1 all the documentation, part 2 building and programming of our application and part 3 </w:t>
-      </w:r>
-      <w:r>
-        <w:rPr>
-          <w:rFonts w:asciiTheme="minorHAnsi" w:hAnsiTheme="minorHAnsi"/>
-          <w:color w:val="auto"/>
-          <w:lang w:val="en-GB"/>
-        </w:rPr>
-        <w:t>the finishing touches as well as the presentation of our system.</w:t>
-      </w:r>
-      <w:r>
-        <w:rPr>
-          <w:rFonts w:asciiTheme="minorHAnsi" w:hAnsiTheme="minorHAnsi"/>
-          <w:color w:val="auto"/>
-          <w:lang w:val="en-GB"/>
-        </w:rPr>
-        <w:t xml:space="preserve"> Part 1 will be divided between different documents to get everything ready </w:t>
-      </w:r>
-      <w:r>
-        <w:rPr>
-          <w:rFonts w:asciiTheme="minorHAnsi" w:hAnsiTheme="minorHAnsi"/>
-          <w:color w:val="auto"/>
-          <w:lang w:val="en-GB"/>
-        </w:rPr>
-        <w:t>for the implementation of the project. Such as the proposal, business case</w:t>
-      </w:r>
-      <w:r>
-        <w:rPr>
-          <w:rFonts w:asciiTheme="minorHAnsi" w:hAnsiTheme="minorHAnsi"/>
-          <w:color w:val="auto"/>
-          <w:lang w:val="en-GB"/>
-        </w:rPr>
-        <w:t xml:space="preserve">, system requirements, specifications and technical design and the implementation </w:t>
-      </w:r>
-      <w:r>
-        <w:rPr>
-          <w:rFonts w:asciiTheme="minorHAnsi" w:hAnsiTheme="minorHAnsi"/>
-          <w:color w:val="auto"/>
-          <w:lang w:val="en-GB"/>
-        </w:rPr>
-        <w:t>documentation. Part 2 to will be focusing on the backend, frontend</w:t>
-      </w:r>
-      <w:r>
-        <w:rPr>
-          <w:rFonts w:asciiTheme="minorHAnsi" w:hAnsiTheme="minorHAnsi"/>
-          <w:color w:val="auto"/>
-          <w:lang w:val="en-GB"/>
-        </w:rPr>
-        <w:t xml:space="preserve"> and design of our application. Part 3 will focus on fixing and improving any problems or designs </w:t>
-      </w:r>
-      <w:r>
-        <w:rPr>
-          <w:rFonts w:asciiTheme="minorHAnsi" w:hAnsiTheme="minorHAnsi"/>
-          <w:color w:val="auto"/>
-          <w:lang w:val="en-GB"/>
-        </w:rPr>
-        <w:t>that don’t function properly as well as preparing everything for our presentation of our system</w:t>
-      </w:r>
-      <w:r>
-        <w:rPr>
-          <w:rFonts w:asciiTheme="minorHAnsi" w:hAnsiTheme="minorHAnsi"/>
-          <w:color w:val="auto"/>
-          <w:lang w:val="en-GB"/>
-        </w:rPr>
-        <w:t>.</w:t>
-      </w:r>
-    </w:p>
-    <w:p>
-      <w:pPr>
         <w:pStyle w:val="ParaBlock-XY"/>
         <w:jc w:val="both"/>
         <w:rPr>
@@ -6000,6 +5516,8 @@
           <w:lang w:val="en-GB"/>
         </w:rPr>
       </w:pPr>
+      <w:bookmarkStart w:id="2" w:name="_Hlk207197652"/>
+      <w:bookmarkEnd w:id="1"/>
       <w:r>
         <w:rPr>
           <w:rFonts w:asciiTheme="minorHAnsi" w:hAnsiTheme="minorHAnsi" w:cstheme="minorBidi"/>
@@ -6150,634 +5668,6 @@
     </w:p>
     <w:p>
       <w:pPr>
-        <w:pStyle w:val="List-Item1-ItemPara-XY"/>
-        <w:numPr>
-          <w:ilvl w:val="0"/>
-          <w:numId w:val="0"/>
-        </w:numPr>
-        <w:rPr>
-          <w:rFonts w:asciiTheme="minorHAnsi" w:hAnsiTheme="minorHAnsi"/>
-          <w:color w:val="auto"/>
-          <w:lang w:val="en-GB"/>
-        </w:rPr>
-      </w:pPr>
-      <w:r>
-        <w:rPr>
-          <w:rFonts w:asciiTheme="minorHAnsi" w:hAnsiTheme="minorHAnsi"/>
-          <w:color w:val="auto"/>
-          <w:lang w:val="en-GB"/>
-        </w:rPr>
-        <w:t>To</w:t>
-      </w:r>
-      <w:r>
-        <w:rPr>
-          <w:rFonts w:asciiTheme="minorHAnsi" w:hAnsiTheme="minorHAnsi"/>
-          <w:color w:val="auto"/>
-          <w:lang w:val="en-GB"/>
-        </w:rPr>
-        <w:t xml:space="preserve"> </w:t>
-      </w:r>
-      <w:r>
-        <w:rPr>
-          <w:rFonts w:asciiTheme="minorHAnsi" w:hAnsiTheme="minorHAnsi"/>
-          <w:color w:val="auto"/>
-          <w:lang w:val="en-GB"/>
-        </w:rPr>
-        <w:t>fully understand the project we looked at aspects like “w</w:t>
-      </w:r>
-      <w:r>
-        <w:rPr>
-          <w:rFonts w:asciiTheme="minorHAnsi" w:hAnsiTheme="minorHAnsi"/>
-          <w:color w:val="auto"/>
-          <w:lang w:val="en-GB"/>
-        </w:rPr>
-        <w:t>hat does your client expect/need?</w:t>
-      </w:r>
-      <w:r>
-        <w:rPr>
-          <w:rFonts w:asciiTheme="minorHAnsi" w:hAnsiTheme="minorHAnsi"/>
-          <w:color w:val="auto"/>
-          <w:lang w:val="en-GB"/>
-        </w:rPr>
-        <w:t>”, “</w:t>
-      </w:r>
-      <w:r>
-        <w:rPr>
-          <w:rFonts w:asciiTheme="minorHAnsi" w:hAnsiTheme="minorHAnsi"/>
-          <w:color w:val="auto"/>
-          <w:lang w:val="en-GB"/>
-        </w:rPr>
-        <w:t>The goals of the project</w:t>
-      </w:r>
-      <w:r>
-        <w:rPr>
-          <w:rFonts w:asciiTheme="minorHAnsi" w:hAnsiTheme="minorHAnsi"/>
-          <w:color w:val="auto"/>
-          <w:lang w:val="en-GB"/>
-        </w:rPr>
-        <w:t>”, “</w:t>
-      </w:r>
-      <w:r>
-        <w:rPr>
-          <w:rFonts w:asciiTheme="minorHAnsi" w:hAnsiTheme="minorHAnsi"/>
-          <w:color w:val="auto"/>
-          <w:lang w:val="en-GB"/>
-        </w:rPr>
-        <w:t>What is the decision-making process of your client, and how will they approve and review the project work?</w:t>
-      </w:r>
-      <w:r>
-        <w:rPr>
-          <w:rFonts w:asciiTheme="minorHAnsi" w:hAnsiTheme="minorHAnsi"/>
-          <w:color w:val="auto"/>
-          <w:lang w:val="en-GB"/>
-        </w:rPr>
-        <w:t>”, “</w:t>
-      </w:r>
-      <w:r>
-        <w:rPr>
-          <w:rFonts w:asciiTheme="minorHAnsi" w:hAnsiTheme="minorHAnsi"/>
-          <w:color w:val="auto"/>
-          <w:lang w:val="en-GB"/>
-        </w:rPr>
-        <w:t>Who is the sponsor?</w:t>
-      </w:r>
-      <w:r>
-        <w:rPr>
-          <w:rFonts w:asciiTheme="minorHAnsi" w:hAnsiTheme="minorHAnsi"/>
-          <w:color w:val="auto"/>
-          <w:lang w:val="en-GB"/>
-        </w:rPr>
-        <w:t>”, “</w:t>
-      </w:r>
-      <w:r>
-        <w:rPr>
-          <w:rFonts w:asciiTheme="minorHAnsi" w:hAnsiTheme="minorHAnsi"/>
-          <w:color w:val="auto"/>
-          <w:lang w:val="en-GB"/>
-        </w:rPr>
-        <w:t>Who is the project manager?</w:t>
-      </w:r>
-      <w:r>
-        <w:rPr>
-          <w:rFonts w:asciiTheme="minorHAnsi" w:hAnsiTheme="minorHAnsi"/>
-          <w:color w:val="auto"/>
-          <w:lang w:val="en-GB"/>
-        </w:rPr>
-        <w:t>”, and lastly “</w:t>
-      </w:r>
-      <w:r>
-        <w:rPr>
-          <w:rFonts w:asciiTheme="minorHAnsi" w:hAnsiTheme="minorHAnsi"/>
-          <w:color w:val="auto"/>
-          <w:lang w:val="en-GB"/>
-        </w:rPr>
-        <w:t>What other stakeholders are important?</w:t>
-      </w:r>
-      <w:r>
-        <w:rPr>
-          <w:rFonts w:asciiTheme="minorHAnsi" w:hAnsiTheme="minorHAnsi"/>
-          <w:color w:val="auto"/>
-          <w:lang w:val="en-GB"/>
-        </w:rPr>
-        <w:t>”.</w:t>
-      </w:r>
-    </w:p>
-    <w:p>
-      <w:pPr>
-        <w:pStyle w:val="List-Item1-ItemPara-XY"/>
-        <w:numPr>
-          <w:ilvl w:val="0"/>
-          <w:numId w:val="0"/>
-        </w:numPr>
-        <w:rPr>
-          <w:rFonts w:asciiTheme="minorHAnsi" w:hAnsiTheme="minorHAnsi"/>
-          <w:color w:val="auto"/>
-          <w:lang w:val="en-GB"/>
-        </w:rPr>
-      </w:pPr>
-      <w:r>
-        <w:rPr>
-          <w:rFonts w:asciiTheme="minorHAnsi" w:hAnsiTheme="minorHAnsi"/>
-          <w:color w:val="auto"/>
-          <w:lang w:val="en-GB"/>
-        </w:rPr>
-        <w:t xml:space="preserve">Our </w:t>
-      </w:r>
-      <w:r>
-        <w:rPr>
-          <w:rFonts w:asciiTheme="minorHAnsi" w:hAnsiTheme="minorHAnsi"/>
-          <w:color w:val="auto"/>
-          <w:lang w:val="en-GB"/>
-        </w:rPr>
-        <w:t xml:space="preserve">app, </w:t>
-      </w:r>
-      <w:r>
-        <w:rPr>
-          <w:rFonts w:asciiTheme="minorHAnsi" w:hAnsiTheme="minorHAnsi"/>
-          <w:i/>
-          <w:iCs/>
-          <w:color w:val="auto"/>
-          <w:lang w:val="en-GB"/>
-        </w:rPr>
-        <w:t>SplashScreen</w:t>
-      </w:r>
-      <w:r>
-        <w:rPr>
-          <w:rFonts w:asciiTheme="minorHAnsi" w:hAnsiTheme="minorHAnsi"/>
-          <w:i/>
-          <w:iCs/>
-          <w:color w:val="auto"/>
-          <w:lang w:val="en-GB"/>
-        </w:rPr>
-        <w:t xml:space="preserve">, </w:t>
-      </w:r>
-      <w:r>
-        <w:rPr>
-          <w:rFonts w:asciiTheme="minorHAnsi" w:hAnsiTheme="minorHAnsi"/>
-          <w:color w:val="auto"/>
-          <w:lang w:val="en-GB"/>
-        </w:rPr>
-        <w:t xml:space="preserve">will help pool owners manage pool maintenance more effectively. We strive to </w:t>
-      </w:r>
-      <w:r>
-        <w:rPr>
-          <w:rFonts w:asciiTheme="minorHAnsi" w:hAnsiTheme="minorHAnsi"/>
-          <w:color w:val="auto"/>
-          <w:lang w:val="en-ZA"/>
-        </w:rPr>
-        <w:t xml:space="preserve">create </w:t>
-      </w:r>
-      <w:r>
-        <w:rPr>
-          <w:rFonts w:asciiTheme="minorHAnsi" w:hAnsiTheme="minorHAnsi"/>
-          <w:color w:val="auto"/>
-          <w:lang w:val="en-ZA"/>
-        </w:rPr>
-        <w:t>one platform that covers everything</w:t>
-      </w:r>
-      <w:r>
-        <w:rPr>
-          <w:rFonts w:asciiTheme="minorHAnsi" w:hAnsiTheme="minorHAnsi"/>
-          <w:color w:val="auto"/>
-          <w:lang w:val="en-ZA"/>
-        </w:rPr>
-        <w:t>.</w:t>
-      </w:r>
-      <w:r>
-        <w:rPr>
-          <w:rFonts w:asciiTheme="minorHAnsi" w:hAnsiTheme="minorHAnsi"/>
-          <w:color w:val="auto"/>
-          <w:lang w:val="en-ZA"/>
-        </w:rPr>
-        <w:t xml:space="preserve"> </w:t>
-      </w:r>
-      <w:r>
-        <w:rPr>
-          <w:rFonts w:asciiTheme="minorHAnsi" w:hAnsiTheme="minorHAnsi"/>
-          <w:color w:val="auto"/>
-          <w:lang w:val="en-ZA"/>
-        </w:rPr>
-        <w:t>Booking</w:t>
-      </w:r>
-      <w:r>
-        <w:rPr>
-          <w:rFonts w:asciiTheme="minorHAnsi" w:hAnsiTheme="minorHAnsi"/>
-          <w:color w:val="auto"/>
-          <w:lang w:val="en-ZA"/>
-        </w:rPr>
-        <w:t xml:space="preserve"> trusted service providers. </w:t>
-      </w:r>
-      <w:r>
-        <w:rPr>
-          <w:rFonts w:asciiTheme="minorHAnsi" w:hAnsiTheme="minorHAnsi"/>
-          <w:color w:val="auto"/>
-          <w:lang w:val="en-ZA"/>
-        </w:rPr>
-        <w:t>It</w:t>
-      </w:r>
-      <w:r>
-        <w:rPr>
-          <w:rFonts w:asciiTheme="minorHAnsi" w:hAnsiTheme="minorHAnsi"/>
-          <w:color w:val="auto"/>
-          <w:lang w:val="en-ZA"/>
-        </w:rPr>
-        <w:t xml:space="preserve"> w</w:t>
-      </w:r>
-      <w:r>
-        <w:rPr>
-          <w:rFonts w:asciiTheme="minorHAnsi" w:hAnsiTheme="minorHAnsi"/>
-          <w:color w:val="auto"/>
-          <w:lang w:val="en-ZA"/>
-        </w:rPr>
-        <w:t>ill</w:t>
-      </w:r>
-      <w:r>
-        <w:rPr>
-          <w:rFonts w:asciiTheme="minorHAnsi" w:hAnsiTheme="minorHAnsi"/>
-          <w:color w:val="auto"/>
-          <w:lang w:val="en-ZA"/>
-        </w:rPr>
-        <w:t xml:space="preserve"> help </w:t>
-      </w:r>
-      <w:r>
-        <w:rPr>
-          <w:rFonts w:asciiTheme="minorHAnsi" w:hAnsiTheme="minorHAnsi"/>
-          <w:color w:val="auto"/>
-          <w:lang w:val="en-ZA"/>
-        </w:rPr>
-        <w:t xml:space="preserve">pool </w:t>
-      </w:r>
-      <w:r>
-        <w:rPr>
-          <w:rFonts w:asciiTheme="minorHAnsi" w:hAnsiTheme="minorHAnsi"/>
-          <w:color w:val="auto"/>
-          <w:lang w:val="en-ZA"/>
-        </w:rPr>
-        <w:t xml:space="preserve">owners track chemical levels, plan maintenance, and book professionals easily. For </w:t>
-      </w:r>
-      <w:r>
-        <w:rPr>
-          <w:rFonts w:asciiTheme="minorHAnsi" w:hAnsiTheme="minorHAnsi"/>
-          <w:color w:val="auto"/>
-          <w:lang w:val="en-ZA"/>
-        </w:rPr>
-        <w:t>business owners</w:t>
-      </w:r>
-      <w:r>
-        <w:rPr>
-          <w:rFonts w:asciiTheme="minorHAnsi" w:hAnsiTheme="minorHAnsi"/>
-          <w:color w:val="auto"/>
-          <w:lang w:val="en-ZA"/>
-        </w:rPr>
-        <w:t xml:space="preserve">, it would provide a clear marketplace, help them find more customers, and </w:t>
-      </w:r>
-      <w:r>
-        <w:rPr>
-          <w:rFonts w:asciiTheme="minorHAnsi" w:hAnsiTheme="minorHAnsi"/>
-          <w:color w:val="auto"/>
-          <w:lang w:val="en-ZA"/>
-        </w:rPr>
-        <w:t>simplify marketing supplies and services</w:t>
-      </w:r>
-      <w:r>
-        <w:rPr>
-          <w:rFonts w:asciiTheme="minorHAnsi" w:hAnsiTheme="minorHAnsi"/>
-          <w:color w:val="auto"/>
-          <w:lang w:val="en-ZA"/>
-        </w:rPr>
-        <w:t>.</w:t>
-      </w:r>
-      <w:r>
-        <w:rPr>
-          <w:rFonts w:asciiTheme="minorHAnsi" w:hAnsiTheme="minorHAnsi"/>
-          <w:color w:val="auto"/>
-          <w:lang w:val="en-ZA"/>
-        </w:rPr>
-        <w:t xml:space="preserve"> </w:t>
-      </w:r>
-      <w:r>
-        <w:rPr>
-          <w:rFonts w:asciiTheme="minorHAnsi" w:hAnsiTheme="minorHAnsi"/>
-          <w:color w:val="auto"/>
-          <w:lang w:val="en-ZA"/>
-        </w:rPr>
-        <w:t>It will ultimately</w:t>
-      </w:r>
-      <w:r>
-        <w:rPr>
-          <w:rFonts w:asciiTheme="minorHAnsi" w:hAnsiTheme="minorHAnsi"/>
-          <w:color w:val="auto"/>
-          <w:lang w:val="en-ZA"/>
-        </w:rPr>
-        <w:t xml:space="preserve"> </w:t>
-      </w:r>
-      <w:r>
-        <w:rPr>
-          <w:rFonts w:asciiTheme="minorHAnsi" w:hAnsiTheme="minorHAnsi"/>
-          <w:color w:val="auto"/>
-          <w:lang w:val="en-ZA"/>
-        </w:rPr>
-        <w:t>build</w:t>
-      </w:r>
-      <w:r>
-        <w:rPr>
-          <w:rFonts w:asciiTheme="minorHAnsi" w:hAnsiTheme="minorHAnsi"/>
-          <w:color w:val="auto"/>
-          <w:lang w:val="en-ZA"/>
-        </w:rPr>
-        <w:t xml:space="preserve"> compan</w:t>
-      </w:r>
-      <w:r>
-        <w:rPr>
-          <w:rFonts w:asciiTheme="minorHAnsi" w:hAnsiTheme="minorHAnsi"/>
-          <w:color w:val="auto"/>
-          <w:lang w:val="en-ZA"/>
-        </w:rPr>
-        <w:t>ie</w:t>
-      </w:r>
-      <w:r>
-        <w:rPr>
-          <w:rFonts w:asciiTheme="minorHAnsi" w:hAnsiTheme="minorHAnsi"/>
-          <w:color w:val="auto"/>
-          <w:lang w:val="en-ZA"/>
-        </w:rPr>
-        <w:t>s brand presence while giving customers guidance on pool upkeep.</w:t>
-      </w:r>
-    </w:p>
-    <w:p>
-      <w:pPr>
-        <w:pStyle w:val="List-Item-1-ItemPara-XY"/>
-        <w:numPr>
-          <w:ilvl w:val="0"/>
-          <w:numId w:val="0"/>
-        </w:numPr>
-        <w:rPr>
-          <w:rFonts w:asciiTheme="minorHAnsi" w:hAnsiTheme="minorHAnsi"/>
-          <w:color w:val="auto"/>
-          <w:lang w:val="en-ZA"/>
-        </w:rPr>
-      </w:pPr>
-      <w:r>
-        <w:rPr>
-          <w:rFonts w:asciiTheme="minorHAnsi" w:hAnsiTheme="minorHAnsi"/>
-          <w:color w:val="auto"/>
-          <w:lang w:val="en-GB"/>
-        </w:rPr>
-        <w:t xml:space="preserve">The Ripple Effects goal for the project is to </w:t>
-      </w:r>
-      <w:r>
-        <w:rPr>
-          <w:rFonts w:asciiTheme="minorHAnsi" w:hAnsiTheme="minorHAnsi"/>
-          <w:color w:val="auto"/>
-          <w:lang w:val="en-ZA"/>
-        </w:rPr>
-        <w:t>design and develop a functional prototype of a mobile app</w:t>
-      </w:r>
-      <w:r>
-        <w:rPr>
-          <w:rFonts w:asciiTheme="minorHAnsi" w:hAnsiTheme="minorHAnsi"/>
-          <w:color w:val="auto"/>
-          <w:lang w:val="en-ZA"/>
-        </w:rPr>
-        <w:t>lication</w:t>
-      </w:r>
-      <w:r>
-        <w:rPr>
-          <w:rFonts w:asciiTheme="minorHAnsi" w:hAnsiTheme="minorHAnsi"/>
-          <w:color w:val="auto"/>
-          <w:lang w:val="en-ZA"/>
-        </w:rPr>
-        <w:t xml:space="preserve"> that integrates pool maintenance tips, monitoring tools, and a service marketplace.</w:t>
-      </w:r>
-      <w:r>
-        <w:rPr>
-          <w:rFonts w:asciiTheme="minorHAnsi" w:hAnsiTheme="minorHAnsi"/>
-          <w:color w:val="auto"/>
-          <w:lang w:val="en-ZA"/>
-        </w:rPr>
-        <w:t xml:space="preserve"> This will </w:t>
-      </w:r>
-      <w:r>
-        <w:rPr>
-          <w:rFonts w:asciiTheme="minorHAnsi" w:hAnsiTheme="minorHAnsi"/>
-          <w:color w:val="auto"/>
-          <w:lang w:val="en-ZA"/>
-        </w:rPr>
-        <w:t>improve customer access to verified pool services and reduce inefficiencies in the scattered market.</w:t>
-      </w:r>
-    </w:p>
-    <w:p>
-      <w:pPr>
-        <w:pStyle w:val="List-Item-1-ItemPara-XY"/>
-        <w:numPr>
-          <w:ilvl w:val="0"/>
-          <w:numId w:val="0"/>
-        </w:numPr>
-        <w:rPr>
-          <w:rFonts w:asciiTheme="minorHAnsi" w:hAnsiTheme="minorHAnsi"/>
-          <w:color w:val="auto"/>
-          <w:lang w:val="en-ZA"/>
-        </w:rPr>
-      </w:pPr>
-      <w:r>
-        <w:rPr>
-          <w:rFonts w:asciiTheme="minorHAnsi" w:hAnsiTheme="minorHAnsi"/>
-          <w:color w:val="auto"/>
-          <w:lang w:val="en-GB"/>
-        </w:rPr>
-        <w:t xml:space="preserve">The business/client that we will be using in the project will provide permission for the use of their name, logo, services, and products. </w:t>
-      </w:r>
-      <w:r>
-        <w:rPr>
-          <w:rFonts w:asciiTheme="minorHAnsi" w:hAnsiTheme="minorHAnsi"/>
-          <w:color w:val="auto"/>
-          <w:lang w:val="en-GB"/>
-        </w:rPr>
-        <w:t>Thus, they will act as a supporting stakeholder. For this project, the sponsor will be the university (Nelson Mandela University) / lecturer (</w:t>
-      </w:r>
-      <w:r>
-        <w:rPr>
-          <w:rFonts w:asciiTheme="minorHAnsi" w:hAnsiTheme="minorHAnsi"/>
-          <w:color w:val="auto"/>
-          <w:lang w:val="en-ZA"/>
-        </w:rPr>
-        <w:t xml:space="preserve">Mr </w:t>
-      </w:r>
-      <w:proofErr w:type="spellStart"/>
-      <w:r>
-        <w:rPr>
-          <w:rFonts w:asciiTheme="minorHAnsi" w:hAnsiTheme="minorHAnsi"/>
-          <w:color w:val="auto"/>
-          <w:lang w:val="en-ZA"/>
-        </w:rPr>
-        <w:t>Vuyolwethu</w:t>
-      </w:r>
-      <w:proofErr w:type="spellEnd"/>
-      <w:r>
-        <w:rPr>
-          <w:rFonts w:asciiTheme="minorHAnsi" w:hAnsiTheme="minorHAnsi"/>
-          <w:color w:val="auto"/>
-          <w:lang w:val="en-ZA"/>
-        </w:rPr>
-        <w:t xml:space="preserve"> </w:t>
-      </w:r>
-      <w:proofErr w:type="spellStart"/>
-      <w:r>
-        <w:rPr>
-          <w:rFonts w:asciiTheme="minorHAnsi" w:hAnsiTheme="minorHAnsi"/>
-          <w:color w:val="auto"/>
-          <w:lang w:val="en-ZA"/>
-        </w:rPr>
-        <w:t>Mdunyelwa</w:t>
-      </w:r>
-      <w:proofErr w:type="spellEnd"/>
-      <w:r>
-        <w:rPr>
-          <w:rFonts w:asciiTheme="minorHAnsi" w:hAnsiTheme="minorHAnsi"/>
-          <w:color w:val="auto"/>
-          <w:lang w:val="en-ZA"/>
-        </w:rPr>
-        <w:t xml:space="preserve">) who oversees the project. </w:t>
-      </w:r>
-    </w:p>
-    <w:p>
-      <w:pPr>
-        <w:pStyle w:val="List-Item-1-ItemPara-XY"/>
-        <w:numPr>
-          <w:ilvl w:val="0"/>
-          <w:numId w:val="0"/>
-        </w:numPr>
-        <w:rPr>
-          <w:rFonts w:asciiTheme="minorHAnsi" w:hAnsiTheme="minorHAnsi"/>
-          <w:color w:val="auto"/>
-          <w:lang w:val="en-GB"/>
-        </w:rPr>
-      </w:pPr>
-      <w:r>
-        <w:rPr>
-          <w:rFonts w:asciiTheme="minorHAnsi" w:hAnsiTheme="minorHAnsi"/>
-          <w:color w:val="auto"/>
-          <w:lang w:val="en-ZA"/>
-        </w:rPr>
-        <w:lastRenderedPageBreak/>
-        <w:t xml:space="preserve">The project manager for this project is </w:t>
-      </w:r>
-      <w:r>
-        <w:rPr>
-          <w:rFonts w:asciiTheme="minorHAnsi" w:hAnsiTheme="minorHAnsi"/>
-          <w:color w:val="auto"/>
-          <w:lang w:val="en-ZA"/>
-        </w:rPr>
-        <w:t>Tinotenda Mhedziso</w:t>
-      </w:r>
-      <w:r>
-        <w:rPr>
-          <w:rFonts w:asciiTheme="minorHAnsi" w:hAnsiTheme="minorHAnsi"/>
-          <w:color w:val="auto"/>
-          <w:lang w:val="en-ZA"/>
-        </w:rPr>
-        <w:t>, The Ripple Effects project leader. He coordinates tasks, makes sure deadlines are met, and submits submissions on behalf of the group.</w:t>
-      </w:r>
-    </w:p>
-    <w:p>
-      <w:pPr>
-        <w:pStyle w:val="List-Item-1-ItemPara-XY"/>
-        <w:numPr>
-          <w:ilvl w:val="0"/>
-          <w:numId w:val="0"/>
-        </w:numPr>
-        <w:rPr>
-          <w:rFonts w:asciiTheme="minorHAnsi" w:hAnsiTheme="minorHAnsi"/>
-          <w:lang w:val="en-GB"/>
-        </w:rPr>
-      </w:pPr>
-      <w:r>
-        <w:rPr>
-          <w:rFonts w:asciiTheme="minorHAnsi" w:hAnsiTheme="minorHAnsi"/>
-          <w:lang w:val="en-GB"/>
-        </w:rPr>
-        <w:t xml:space="preserve">Other stakeholders like the project team are important as we work together to create and handle the database, design, front-end, back-end, documentation as well as reporting for the </w:t>
-      </w:r>
-      <w:r>
-        <w:rPr>
-          <w:rFonts w:asciiTheme="minorHAnsi" w:hAnsiTheme="minorHAnsi"/>
-          <w:i/>
-          <w:iCs/>
-          <w:lang w:val="en-GB"/>
-        </w:rPr>
-        <w:t>SplashScreen</w:t>
-      </w:r>
-      <w:r>
-        <w:rPr>
-          <w:rFonts w:asciiTheme="minorHAnsi" w:hAnsiTheme="minorHAnsi"/>
-          <w:i/>
-          <w:iCs/>
-          <w:lang w:val="en-GB"/>
-        </w:rPr>
-        <w:t xml:space="preserve">. </w:t>
-      </w:r>
-      <w:r>
-        <w:rPr>
-          <w:rFonts w:asciiTheme="minorHAnsi" w:hAnsiTheme="minorHAnsi"/>
-          <w:lang w:val="en-GB"/>
-        </w:rPr>
-        <w:t xml:space="preserve">Our module lecturer is also an important stakeholder as they ensure academic compliance, provide guidance, </w:t>
-      </w:r>
-      <w:r>
-        <w:rPr>
-          <w:rFonts w:asciiTheme="minorHAnsi" w:hAnsiTheme="minorHAnsi"/>
-          <w:lang w:val="en-GB"/>
-        </w:rPr>
-        <w:t xml:space="preserve">and will be marking and grading our project. The client (end users) are important stakeholders since the </w:t>
-      </w:r>
-      <w:r>
-        <w:rPr>
-          <w:rFonts w:asciiTheme="minorHAnsi" w:hAnsiTheme="minorHAnsi"/>
-          <w:i/>
-          <w:iCs/>
-          <w:lang w:val="en-GB"/>
-        </w:rPr>
-        <w:t>SplashScreen</w:t>
-      </w:r>
-      <w:r>
-        <w:rPr>
-          <w:rFonts w:asciiTheme="minorHAnsi" w:hAnsiTheme="minorHAnsi"/>
-          <w:i/>
-          <w:iCs/>
-          <w:lang w:val="en-GB"/>
-        </w:rPr>
-        <w:t xml:space="preserve"> </w:t>
-      </w:r>
-      <w:r>
-        <w:rPr>
-          <w:rFonts w:asciiTheme="minorHAnsi" w:hAnsiTheme="minorHAnsi"/>
-          <w:lang w:val="en-GB"/>
-        </w:rPr>
-        <w:t>is designed around their needs to shape the usability and features of the system. The reference business also plays a great role as they will clarify about their services, products and processes for accurate system representation.</w:t>
-      </w:r>
-    </w:p>
-    <w:p>
-      <w:pPr>
         <w:pStyle w:val="ParaBlock-XY"/>
         <w:jc w:val="both"/>
         <w:rPr>
@@ -6787,6 +5677,8 @@
           <w:lang w:val="en-GB"/>
         </w:rPr>
       </w:pPr>
+      <w:bookmarkStart w:id="3" w:name="_Hlk207197667"/>
+      <w:bookmarkEnd w:id="2"/>
       <w:r>
         <w:rPr>
           <w:rFonts w:asciiTheme="minorHAnsi" w:hAnsiTheme="minorHAnsi" w:cstheme="minorBidi"/>
@@ -6882,6 +5774,7 @@
           <w:color w:val="00B0F0"/>
           <w:lang w:val="en-GB"/>
         </w:rPr>
+        <w:lastRenderedPageBreak/>
         <w:t xml:space="preserve">What is the project deadline? </w:t>
       </w:r>
     </w:p>
@@ -7200,220 +6093,144 @@
         <w:t xml:space="preserve"> (i.e., should anything happen before this task can happen).</w:t>
       </w:r>
     </w:p>
-    <w:p>
-      <w:pPr>
-        <w:pStyle w:val="List-Item-1-ItemPara-XY"/>
-        <w:numPr>
-          <w:ilvl w:val="0"/>
-          <w:numId w:val="0"/>
-        </w:numPr>
-        <w:jc w:val="both"/>
-        <w:rPr>
-          <w:rFonts w:asciiTheme="minorHAnsi" w:hAnsiTheme="minorHAnsi"/>
-          <w:iCs/>
-          <w:color w:val="auto"/>
-          <w:lang w:val="en-GB"/>
-        </w:rPr>
-      </w:pPr>
-      <w:r>
-        <w:rPr>
-          <w:rFonts w:asciiTheme="minorHAnsi" w:hAnsiTheme="minorHAnsi"/>
-          <w:iCs/>
-          <w:color w:val="auto"/>
-          <w:lang w:val="en-GB"/>
-        </w:rPr>
-        <w:t>The Ripple Effect views the success of</w:t>
-      </w:r>
-      <w:r>
-        <w:rPr>
-          <w:rFonts w:asciiTheme="minorHAnsi" w:hAnsiTheme="minorHAnsi"/>
+    <w:bookmarkEnd w:id="3"/>
+    <w:p>
+      <w:pPr>
+        <w:rPr>
+          <w:b/>
+          <w:lang w:val="en-GB"/>
+        </w:rPr>
+      </w:pPr>
+      <w:r>
+        <w:rPr>
+          <w:b/>
+          <w:lang w:val="en-GB"/>
+        </w:rPr>
+        <w:t>The Ripple Effect</w:t>
+      </w:r>
+    </w:p>
+    <w:p>
+      <w:pPr>
+        <w:rPr>
+          <w:lang w:val="en-GB"/>
+        </w:rPr>
+      </w:pPr>
+      <w:r>
+        <w:rPr>
+          <w:b/>
+          <w:lang w:val="en-GB"/>
+        </w:rPr>
+        <w:t>Project Name:</w:t>
+      </w:r>
+      <w:r>
+        <w:rPr>
+          <w:lang w:val="en-GB"/>
+        </w:rPr>
+        <w:t xml:space="preserve"> SplashScreen</w:t>
+      </w:r>
+    </w:p>
+    <w:p>
+      <w:pPr>
+        <w:rPr>
+          <w:lang w:val="en-GB"/>
+        </w:rPr>
+      </w:pPr>
+      <w:r>
+        <w:rPr>
+          <w:b/>
+          <w:lang w:val="en-GB"/>
+        </w:rPr>
+        <w:t>Client Name:</w:t>
+      </w:r>
+      <w:r>
+        <w:rPr>
+          <w:lang w:val="en-GB"/>
+        </w:rPr>
+        <w:t xml:space="preserve"> Swimpool Centre</w:t>
+      </w:r>
+    </w:p>
+    <w:p>
+      <w:pPr>
+        <w:rPr>
+          <w:lang w:val="en-GB"/>
+        </w:rPr>
+      </w:pPr>
+      <w:r>
+        <w:rPr>
+          <w:b/>
+          <w:lang w:val="en-GB"/>
+        </w:rPr>
+        <w:t>Delivery Date:</w:t>
+      </w:r>
+      <w:r>
+        <w:rPr>
+          <w:lang w:val="en-GB"/>
+        </w:rPr>
+        <w:t xml:space="preserve"> 1</w:t>
+      </w:r>
+      <w:r>
+        <w:rPr>
+          <w:vertAlign w:val="superscript"/>
+          <w:lang w:val="en-GB"/>
+        </w:rPr>
+        <w:t>st</w:t>
+      </w:r>
+      <w:r>
+        <w:rPr>
+          <w:lang w:val="en-GB"/>
+        </w:rPr>
+        <w:t xml:space="preserve"> November 2025</w:t>
+      </w:r>
+    </w:p>
+    <w:p>
+      <w:pPr>
+        <w:rPr>
+          <w:lang w:val="en-GB"/>
+        </w:rPr>
+      </w:pPr>
+    </w:p>
+    <w:p>
+      <w:pPr>
+        <w:rPr>
+          <w:lang w:val="en-GB"/>
+        </w:rPr>
+      </w:pPr>
+      <w:r>
+        <w:rPr>
+          <w:lang w:val="en-GB"/>
+        </w:rPr>
+        <w:t xml:space="preserve">The main goal of SplashScreen is to produce a simplified pool maintenance workflow. </w:t>
+      </w:r>
+      <w:r>
+        <w:rPr>
+          <w:b/>
           <w:i/>
-          <w:iCs/>
-          <w:color w:val="auto"/>
-          <w:lang w:val="en-GB"/>
-        </w:rPr>
-        <w:t xml:space="preserve"> SplashScreen </w:t>
-      </w:r>
-      <w:r>
-        <w:rPr>
-          <w:rFonts w:asciiTheme="minorHAnsi" w:hAnsiTheme="minorHAnsi"/>
-          <w:iCs/>
-          <w:color w:val="auto"/>
-          <w:lang w:val="en-GB"/>
-        </w:rPr>
-        <w:t xml:space="preserve">based on 2 factors: client satisfaction and </w:t>
-      </w:r>
-      <w:proofErr w:type="gramStart"/>
-      <w:r>
-        <w:rPr>
-          <w:rFonts w:asciiTheme="minorHAnsi" w:hAnsiTheme="minorHAnsi"/>
-          <w:iCs/>
-          <w:color w:val="auto"/>
-          <w:lang w:val="en-GB"/>
-        </w:rPr>
-        <w:t>team</w:t>
-      </w:r>
-      <w:r>
-        <w:rPr>
-          <w:rFonts w:asciiTheme="minorHAnsi" w:hAnsiTheme="minorHAnsi"/>
-          <w:iCs/>
-          <w:color w:val="auto"/>
-          <w:lang w:val="en-GB"/>
-        </w:rPr>
-        <w:t xml:space="preserve"> </w:t>
-      </w:r>
-      <w:r>
-        <w:rPr>
-          <w:rFonts w:asciiTheme="minorHAnsi" w:hAnsiTheme="minorHAnsi"/>
-          <w:iCs/>
-          <w:color w:val="auto"/>
-          <w:lang w:val="en-GB"/>
-        </w:rPr>
-        <w:t>.</w:t>
-      </w:r>
-      <w:proofErr w:type="gramEnd"/>
-      <w:r>
-        <w:rPr>
-          <w:rFonts w:asciiTheme="minorHAnsi" w:hAnsiTheme="minorHAnsi"/>
-          <w:iCs/>
-          <w:color w:val="auto"/>
-          <w:lang w:val="en-GB"/>
-        </w:rPr>
-        <w:t xml:space="preserve"> </w:t>
-      </w:r>
-      <w:r>
-        <w:rPr>
-          <w:rFonts w:asciiTheme="minorHAnsi" w:hAnsiTheme="minorHAnsi"/>
-          <w:iCs/>
-          <w:color w:val="auto"/>
-          <w:lang w:val="en-GB"/>
-        </w:rPr>
-        <w:t>As we complete weekly sprints, adapting an agile approach, specifically mirroring Scrum practices, w</w:t>
-      </w:r>
-      <w:r>
-        <w:rPr>
-          <w:rFonts w:asciiTheme="minorHAnsi" w:hAnsiTheme="minorHAnsi"/>
-          <w:iCs/>
-          <w:color w:val="auto"/>
-          <w:lang w:val="en-GB"/>
-        </w:rPr>
-        <w:t xml:space="preserve">e will be completing bi-weekly reviews with our client through sharing our </w:t>
-      </w:r>
-      <w:r>
-        <w:rPr>
-          <w:rFonts w:asciiTheme="minorHAnsi" w:hAnsiTheme="minorHAnsi"/>
-          <w:iCs/>
-          <w:color w:val="auto"/>
-          <w:lang w:val="en-GB"/>
-        </w:rPr>
-        <w:lastRenderedPageBreak/>
-        <w:t xml:space="preserve">current documentation and collecting responses from </w:t>
-      </w:r>
-      <w:r>
-        <w:rPr>
-          <w:rFonts w:asciiTheme="minorHAnsi" w:hAnsiTheme="minorHAnsi"/>
-          <w:iCs/>
-          <w:color w:val="auto"/>
-          <w:highlight w:val="yellow"/>
-          <w:lang w:val="en-GB"/>
-        </w:rPr>
-        <w:t>[Insert Client here]</w:t>
-      </w:r>
-      <w:r>
-        <w:rPr>
-          <w:rFonts w:asciiTheme="minorHAnsi" w:hAnsiTheme="minorHAnsi"/>
-          <w:iCs/>
-          <w:color w:val="auto"/>
-          <w:lang w:val="en-GB"/>
-        </w:rPr>
-        <w:t xml:space="preserve"> </w:t>
-      </w:r>
-      <w:r>
-        <w:rPr>
-          <w:rFonts w:asciiTheme="minorHAnsi" w:hAnsiTheme="minorHAnsi"/>
-          <w:iCs/>
-          <w:color w:val="auto"/>
-          <w:lang w:val="en-GB"/>
-        </w:rPr>
-        <w:t xml:space="preserve">team. </w:t>
-      </w:r>
-      <w:r>
-        <w:rPr>
-          <w:rFonts w:asciiTheme="minorHAnsi" w:hAnsiTheme="minorHAnsi"/>
-          <w:iCs/>
-          <w:color w:val="auto"/>
-          <w:lang w:val="en-GB"/>
-        </w:rPr>
-        <w:t xml:space="preserve">This will be achieved through </w:t>
-      </w:r>
-      <w:r>
-        <w:rPr>
-          <w:rFonts w:asciiTheme="minorHAnsi" w:hAnsiTheme="minorHAnsi"/>
-          <w:i/>
-          <w:iCs/>
-          <w:color w:val="auto"/>
-          <w:highlight w:val="yellow"/>
-          <w:lang w:val="en-GB"/>
-        </w:rPr>
-        <w:t>Google Forms?</w:t>
-      </w:r>
-      <w:r>
-        <w:rPr>
-          <w:rFonts w:asciiTheme="minorHAnsi" w:hAnsiTheme="minorHAnsi"/>
-          <w:iCs/>
-          <w:color w:val="auto"/>
-          <w:lang w:val="en-GB"/>
-        </w:rPr>
-        <w:t xml:space="preserve">  We strive to complete the full project by 1</w:t>
-      </w:r>
-      <w:r>
-        <w:rPr>
-          <w:rFonts w:asciiTheme="minorHAnsi" w:hAnsiTheme="minorHAnsi"/>
-          <w:iCs/>
-          <w:color w:val="auto"/>
-          <w:vertAlign w:val="superscript"/>
-          <w:lang w:val="en-GB"/>
-        </w:rPr>
-        <w:t>st</w:t>
-      </w:r>
-      <w:r>
-        <w:rPr>
-          <w:rFonts w:asciiTheme="minorHAnsi" w:hAnsiTheme="minorHAnsi"/>
-          <w:iCs/>
-          <w:color w:val="auto"/>
-          <w:lang w:val="en-GB"/>
-        </w:rPr>
-        <w:t xml:space="preserve"> November 2025, hosting a team stand-up where we share weekly updates.</w:t>
-      </w:r>
-      <w:r>
-        <w:rPr>
-          <w:rFonts w:asciiTheme="minorHAnsi" w:hAnsiTheme="minorHAnsi"/>
-          <w:b/>
-          <w:i/>
-          <w:iCs/>
-          <w:color w:val="auto"/>
-          <w:lang w:val="en-GB"/>
-        </w:rPr>
-        <w:t xml:space="preserve"> </w:t>
-      </w:r>
-      <w:r>
-        <w:rPr>
-          <w:rFonts w:asciiTheme="minorHAnsi" w:hAnsiTheme="minorHAnsi"/>
-          <w:iCs/>
-          <w:color w:val="auto"/>
-          <w:lang w:val="en-GB"/>
-        </w:rPr>
-        <w:t>Our</w:t>
-      </w:r>
-      <w:r>
-        <w:rPr>
-          <w:rFonts w:asciiTheme="minorHAnsi" w:hAnsiTheme="minorHAnsi"/>
-          <w:iCs/>
-          <w:color w:val="auto"/>
-          <w:lang w:val="en-GB"/>
-        </w:rPr>
-        <w:t xml:space="preserve"> project portfolio of successful projects currently includes: </w:t>
-      </w:r>
+          <w:lang w:val="en-GB"/>
+        </w:rPr>
+        <w:t>The Ripple Effect</w:t>
+      </w:r>
+      <w:r>
+        <w:rPr>
+          <w:lang w:val="en-GB"/>
+        </w:rPr>
+        <w:t xml:space="preserve">, consisting of </w:t>
+      </w:r>
+      <w:r>
+        <w:t xml:space="preserve">Liné Redpath, Juanette Viljoen and Tinotenda Mhedziso, has constructed the </w:t>
+      </w:r>
+      <w:r>
+        <w:rPr>
+          <w:lang w:val="en-GB"/>
+        </w:rPr>
+        <w:t>following project plan that breaks down our strategic plan at achieving this objective.</w:t>
+      </w:r>
+    </w:p>
+    <w:p>
+      <w:pPr>
+        <w:rPr>
+          <w:lang w:val="en-GB"/>
+        </w:rPr>
+      </w:pPr>
     </w:p>
     <w:p>
       <w:pPr>
@@ -7435,9 +6252,69 @@
           <w:u w:val="single"/>
           <w:lang w:val="en-GB"/>
         </w:rPr>
-        <w:t>CheckIT</w:t>
-      </w:r>
-      <w:r>
+        <w:t>What we are delivering</w:t>
+      </w:r>
+    </w:p>
+    <w:p>
+      <w:pPr>
+        <w:rPr>
+          <w:lang w:val="en-GB"/>
+        </w:rPr>
+      </w:pPr>
+    </w:p>
+    <w:p>
+      <w:r>
+        <w:rPr>
+          <w:lang w:val="en-GB"/>
+        </w:rPr>
+        <w:t>A</w:t>
+      </w:r>
+      <w:r>
+        <w:rPr>
+          <w:lang w:val="en-GB"/>
+        </w:rPr>
+        <w:t xml:space="preserve">s expanded upon in section 1.1, our solution, </w:t>
+      </w:r>
+      <w:r>
+        <w:rPr>
+          <w:i/>
+          <w:lang w:val="en-GB"/>
+        </w:rPr>
+        <w:t>SplashScreen</w:t>
+      </w:r>
+      <w:r>
+        <w:rPr>
+          <w:i/>
+          <w:lang w:val="en-GB"/>
+        </w:rPr>
+        <w:t xml:space="preserve"> </w:t>
+      </w:r>
+      <w:r>
+        <w:rPr>
+          <w:lang w:val="en-GB"/>
+        </w:rPr>
+        <w:t>is a mobile application</w:t>
+      </w:r>
+      <w:r>
+        <w:rPr>
+          <w:lang w:val="en-GB"/>
+        </w:rPr>
+        <w:t xml:space="preserve"> that serves as a single platform for pool management. We have chosen to build this type of application as it has presented to be the most accessible to our target market: pool owners and pool service providers. The core deliverable is a functional prototype of our system that helps </w:t>
+      </w:r>
+      <w:r>
+        <w:t>individual pool owners manage their pool's pH, chlorine levels, and equipment maintenance. For pool maintenance businesses, our minimum viable product (</w:t>
+      </w:r>
+      <w:proofErr w:type="spellStart"/>
+      <w:r>
+        <w:t>mvp</w:t>
+      </w:r>
+      <w:proofErr w:type="spellEnd"/>
+      <w:r>
+        <w:t>) will provide tools to manage their schedules, clients, and staff. In addition to this, we will also include a localized weather tracking and marketplace for pool care products and services.</w:t>
+      </w:r>
+    </w:p>
+    <w:p>
+      <w:pPr>
         <w:rPr>
           <w:rFonts w:asciiTheme="majorHAnsi" w:hAnsiTheme="majorHAnsi" w:cstheme="majorHAnsi"/>
           <w:b/>
@@ -7446,6 +6323,131 @@
           <w:u w:val="single"/>
           <w:lang w:val="en-GB"/>
         </w:rPr>
+      </w:pPr>
+    </w:p>
+    <w:p>
+      <w:pPr>
+        <w:rPr>
+          <w:rFonts w:asciiTheme="majorHAnsi" w:hAnsiTheme="majorHAnsi" w:cstheme="majorHAnsi"/>
+          <w:b/>
+          <w:sz w:val="32"/>
+          <w:szCs w:val="32"/>
+          <w:u w:val="single"/>
+          <w:lang w:val="en-GB"/>
+        </w:rPr>
+      </w:pPr>
+      <w:r>
+        <w:rPr>
+          <w:rFonts w:asciiTheme="majorHAnsi" w:hAnsiTheme="majorHAnsi" w:cstheme="majorHAnsi"/>
+          <w:b/>
+          <w:sz w:val="32"/>
+          <w:szCs w:val="32"/>
+          <w:u w:val="single"/>
+          <w:lang w:val="en-GB"/>
+        </w:rPr>
+        <w:t>How we will deliver</w:t>
+      </w:r>
+    </w:p>
+    <w:p>
+      <w:pPr>
+        <w:rPr>
+          <w:lang w:val="en-GB"/>
+        </w:rPr>
+      </w:pPr>
+    </w:p>
+    <w:p>
+      <w:pPr>
+        <w:rPr>
+          <w:lang w:val="en-GB"/>
+        </w:rPr>
+      </w:pPr>
+      <w:r>
+        <w:rPr>
+          <w:lang w:val="en-GB"/>
+        </w:rPr>
+        <w:t>We have adapted an agile, Scrum-based approach with bi-weekly sprints based on our project’s documentation and development phases aligning with module requirements.</w:t>
+      </w:r>
+    </w:p>
+    <w:p>
+      <w:pPr>
+        <w:rPr>
+          <w:lang w:val="en-GB"/>
+        </w:rPr>
+      </w:pPr>
+      <w:r>
+        <w:rPr>
+          <w:lang w:val="en-GB"/>
+        </w:rPr>
+        <w:lastRenderedPageBreak/>
+        <w:t xml:space="preserve">To complete these iterations, </w:t>
+      </w:r>
+      <w:r>
+        <w:t xml:space="preserve">we will hold weekly team stand-ups to share progress and discuss challenges. For client feedback and review, we will conduct bi-weekly reviews with the Swimpool Centre team and collect responses via Google Forms. Our project </w:t>
+      </w:r>
+      <w:r>
+        <w:t>development is</w:t>
+      </w:r>
+      <w:r>
+        <w:t xml:space="preserve"> facilitated through GitHub and </w:t>
+      </w:r>
+      <w:r>
+        <w:t xml:space="preserve">project management is achieved through </w:t>
+      </w:r>
+      <w:r>
+        <w:t>ZenHub, a free, open-source GitHub integration.</w:t>
+      </w:r>
+    </w:p>
+    <w:p>
+      <w:pPr>
+        <w:rPr>
+          <w:rFonts w:asciiTheme="majorHAnsi" w:hAnsiTheme="majorHAnsi" w:cstheme="majorHAnsi"/>
+          <w:b/>
+          <w:sz w:val="32"/>
+          <w:szCs w:val="32"/>
+          <w:u w:val="single"/>
+          <w:lang w:val="en-GB"/>
+        </w:rPr>
+      </w:pPr>
+      <w:r>
+        <w:rPr>
+          <w:lang w:val="en-GB"/>
+        </w:rPr>
+        <w:t>Figure 4.1 illustrates the ZenHub timeline feature, similar to a Gantt chart, that we have used to map our workflow, including start and end dates for each task. Our team has a history of successful projects specified below:</w:t>
+      </w:r>
+    </w:p>
+    <w:p>
+      <w:pPr>
+        <w:rPr>
+          <w:rFonts w:asciiTheme="majorHAnsi" w:hAnsiTheme="majorHAnsi" w:cstheme="majorHAnsi"/>
+          <w:b/>
+          <w:sz w:val="32"/>
+          <w:szCs w:val="32"/>
+          <w:u w:val="single"/>
+          <w:lang w:val="en-GB"/>
+        </w:rPr>
+      </w:pPr>
+      <w:proofErr w:type="spellStart"/>
+      <w:r>
+        <w:rPr>
+          <w:rFonts w:asciiTheme="majorHAnsi" w:hAnsiTheme="majorHAnsi" w:cstheme="majorHAnsi"/>
+          <w:b/>
+          <w:sz w:val="32"/>
+          <w:szCs w:val="32"/>
+          <w:u w:val="single"/>
+          <w:lang w:val="en-GB"/>
+        </w:rPr>
+        <w:t>CheckIT</w:t>
+      </w:r>
+      <w:proofErr w:type="spellEnd"/>
+      <w:r>
+        <w:rPr>
+          <w:rFonts w:asciiTheme="majorHAnsi" w:hAnsiTheme="majorHAnsi" w:cstheme="majorHAnsi"/>
+          <w:b/>
+          <w:sz w:val="32"/>
+          <w:szCs w:val="32"/>
+          <w:u w:val="single"/>
+          <w:lang w:val="en-GB"/>
+        </w:rPr>
         <w:t xml:space="preserve"> </w:t>
       </w:r>
     </w:p>
@@ -7499,7 +6501,13 @@
         <w:rPr>
           <w:lang w:val="en-GB"/>
         </w:rPr>
-        <w:t>A full-stack Android app using Java and SQLite that facilitates task management between instructors and students, with role-based access for admins, instructors, and students.</w:t>
+        <w:t>A full-</w:t>
+      </w:r>
+      <w:r>
+        <w:rPr>
+          <w:lang w:val="en-GB"/>
+        </w:rPr>
+        <w:t>stack Android app using Java and SQLite that facilitates task management between instructors and students, with role-based access for admins, instructors, and students.</w:t>
       </w:r>
     </w:p>
     <w:p>
@@ -7709,32 +6717,139 @@
           <w:lang w:val="en-GB"/>
         </w:rPr>
       </w:pPr>
-    </w:p>
-    <w:p>
-      <w:pPr>
-        <w:rPr>
-          <w:b/>
-          <w:lang w:val="en-GB"/>
-        </w:rPr>
-      </w:pPr>
-    </w:p>
-    <w:p>
-      <w:pPr>
-        <w:rPr>
-          <w:lang w:val="en-GB"/>
-        </w:rPr>
-      </w:pPr>
-      <w:r>
-        <w:rPr>
-          <w:lang w:val="en-GB"/>
-        </w:rPr>
-        <w:t>During our previous projects</w:t>
-      </w:r>
-      <w:r>
-        <w:rPr>
-          <w:lang w:val="en-GB"/>
-        </w:rPr>
-        <w:t xml:space="preserve">, a couple of issues we identified that inhibited the success of our workflow as well as some we have experienced in the current execution of </w:t>
+      <w:r>
+        <w:rPr>
+          <w:lang w:val="en-GB"/>
+        </w:rPr>
+        <w:br/>
+        <w:t>***</w:t>
+      </w:r>
+    </w:p>
+    <w:p>
+      <w:pPr>
+        <w:rPr>
+          <w:lang w:val="en-GB"/>
+        </w:rPr>
+      </w:pPr>
+      <w:r>
+        <w:rPr>
+          <w:lang w:val="en-GB"/>
+        </w:rPr>
+        <w:t>These projects did not come without their own challenges and we have identified both the risks we have previously faced and how to mitigate them effectively:</w:t>
+      </w:r>
+    </w:p>
+    <w:p>
+      <w:pPr>
+        <w:rPr>
+          <w:lang w:val="en-GB"/>
+        </w:rPr>
+      </w:pPr>
+      <w:r>
+        <w:rPr>
+          <w:b/>
+          <w:lang w:val="en-GB"/>
+        </w:rPr>
+        <w:t>Limited Time:</w:t>
+      </w:r>
+      <w:r>
+        <w:rPr>
+          <w:lang w:val="en-GB"/>
+        </w:rPr>
+        <w:t xml:space="preserve"> </w:t>
+      </w:r>
+      <w:r>
+        <w:rPr>
+          <w:lang w:val="en-GB"/>
+        </w:rPr>
+        <w:t xml:space="preserve">As we are a dynamic team with different sets of responsibilities, we have often faced </w:t>
+      </w:r>
+      <w:r>
+        <w:rPr>
+          <w:lang w:val="en-GB"/>
+        </w:rPr>
+        <w:t>We are mitigating this by starting our project iterations earlier.</w:t>
+      </w:r>
+    </w:p>
+    <w:p>
+      <w:pPr>
+        <w:rPr>
+          <w:lang w:val="en-GB"/>
+        </w:rPr>
+      </w:pPr>
+    </w:p>
+    <w:p>
+      <w:pPr>
+        <w:rPr>
+          <w:lang w:val="en-GB"/>
+        </w:rPr>
+      </w:pPr>
+      <w:r>
+        <w:rPr>
+          <w:b/>
+          <w:lang w:val="en-GB"/>
+        </w:rPr>
+        <w:t>Limited Resources:</w:t>
+      </w:r>
+      <w:r>
+        <w:rPr>
+          <w:lang w:val="en-GB"/>
+        </w:rPr>
+        <w:t xml:space="preserve"> As an unfunded project, we are limited to digital resources. We have moved from </w:t>
+      </w:r>
+      <w:proofErr w:type="spellStart"/>
+      <w:r>
+        <w:rPr>
+          <w:lang w:val="en-GB"/>
+        </w:rPr>
+        <w:t>ClickUp</w:t>
+      </w:r>
+      <w:proofErr w:type="spellEnd"/>
+      <w:r>
+        <w:rPr>
+          <w:lang w:val="en-GB"/>
+        </w:rPr>
+        <w:t xml:space="preserve"> to ZenHub ensure access to a crucial Gantt chart view for our workflow.</w:t>
+      </w:r>
+    </w:p>
+    <w:p>
+      <w:pPr>
+        <w:rPr>
+          <w:lang w:val="en-GB"/>
+        </w:rPr>
+      </w:pPr>
+    </w:p>
+    <w:p>
+      <w:pPr>
+        <w:rPr>
+          <w:lang w:val="en-GB"/>
+        </w:rPr>
+      </w:pPr>
+      <w:r>
+        <w:rPr>
+          <w:b/>
+          <w:lang w:val="en-GB"/>
+        </w:rPr>
+        <w:t xml:space="preserve">High </w:t>
+      </w:r>
+      <w:r>
+        <w:rPr>
+          <w:b/>
+          <w:lang w:val="en-GB"/>
+        </w:rPr>
+        <w:t>Project Complexity:</w:t>
+      </w:r>
+      <w:r>
+        <w:rPr>
+          <w:b/>
+          <w:lang w:val="en-GB"/>
+        </w:rPr>
+        <w:t xml:space="preserve"> </w:t>
+      </w:r>
+      <w:r>
+        <w:rPr>
+          <w:lang w:val="en-GB"/>
+        </w:rPr>
+        <w:t xml:space="preserve">In the past we have experienced issues with highly complex projects that were out of the scope of the proposed solution. This often stemmed from being to ambitious in documentation and development, which in turn was detrimental to our execution cycle. We have decided to maintain a lean approach with </w:t>
       </w:r>
       <w:r>
         <w:rPr>
@@ -7745,24 +6860,115 @@
       </w:r>
       <w:r>
         <w:rPr>
-          <w:lang w:val="en-GB"/>
-        </w:rPr>
-        <w:t xml:space="preserve"> are outlined below:</w:t>
-      </w:r>
-    </w:p>
-    <w:p>
-      <w:pPr>
-        <w:rPr>
-          <w:lang w:val="en-GB"/>
-        </w:rPr>
-      </w:pPr>
+          <w:i/>
+          <w:lang w:val="en-GB"/>
+        </w:rPr>
+        <w:t xml:space="preserve">, </w:t>
+      </w:r>
+      <w:r>
+        <w:rPr>
+          <w:lang w:val="en-GB"/>
+        </w:rPr>
+        <w:t>meaning we are adapting the necessary minimal features required to solve the problem, pool maintenance, first then iterating over this to ensure refinement. After this then we will expand our catalogue.</w:t>
+      </w:r>
+    </w:p>
+    <w:p>
+      <w:pPr>
+        <w:rPr>
+          <w:b/>
+          <w:lang w:val="en-GB"/>
+        </w:rPr>
+      </w:pPr>
+    </w:p>
+    <w:p>
+      <w:pPr>
+        <w:rPr>
+          <w:rFonts w:asciiTheme="majorHAnsi" w:hAnsiTheme="majorHAnsi" w:cstheme="majorHAnsi"/>
+          <w:b/>
+          <w:sz w:val="32"/>
+          <w:szCs w:val="32"/>
+          <w:u w:val="single"/>
+          <w:lang w:val="en-GB"/>
+        </w:rPr>
+      </w:pPr>
+    </w:p>
+    <w:p>
+      <w:pPr>
+        <w:rPr>
+          <w:rFonts w:asciiTheme="majorHAnsi" w:hAnsiTheme="majorHAnsi" w:cstheme="majorHAnsi"/>
+          <w:b/>
+          <w:sz w:val="32"/>
+          <w:szCs w:val="32"/>
+          <w:u w:val="single"/>
+          <w:lang w:val="en-GB"/>
+        </w:rPr>
+      </w:pPr>
+    </w:p>
+    <w:p>
+      <w:pPr>
+        <w:rPr>
+          <w:rFonts w:asciiTheme="majorHAnsi" w:hAnsiTheme="majorHAnsi" w:cstheme="majorHAnsi"/>
+          <w:b/>
+          <w:sz w:val="32"/>
+          <w:szCs w:val="32"/>
+          <w:u w:val="single"/>
+          <w:lang w:val="en-GB"/>
+        </w:rPr>
+      </w:pPr>
+    </w:p>
+    <w:p>
+      <w:pPr>
+        <w:rPr>
+          <w:rFonts w:asciiTheme="majorHAnsi" w:hAnsiTheme="majorHAnsi" w:cstheme="majorHAnsi"/>
+          <w:b/>
+          <w:sz w:val="32"/>
+          <w:szCs w:val="32"/>
+          <w:u w:val="single"/>
+          <w:lang w:val="en-GB"/>
+        </w:rPr>
+      </w:pPr>
+    </w:p>
+    <w:p>
+      <w:pPr>
+        <w:rPr>
+          <w:rFonts w:asciiTheme="majorHAnsi" w:hAnsiTheme="majorHAnsi" w:cstheme="majorHAnsi"/>
+          <w:b/>
+          <w:sz w:val="32"/>
+          <w:szCs w:val="32"/>
+          <w:u w:val="single"/>
+          <w:lang w:val="en-GB"/>
+        </w:rPr>
+      </w:pPr>
+      <w:r>
+        <w:rPr>
+          <w:rFonts w:asciiTheme="majorHAnsi" w:hAnsiTheme="majorHAnsi" w:cstheme="majorHAnsi"/>
+          <w:b/>
+          <w:sz w:val="32"/>
+          <w:szCs w:val="32"/>
+          <w:u w:val="single"/>
+          <w:lang w:val="en-GB"/>
+        </w:rPr>
+        <w:t>Milestones &amp; Deliverables</w:t>
+      </w:r>
+    </w:p>
+    <w:p>
+      <w:pPr>
+        <w:rPr>
+          <w:lang w:val="en-GB"/>
+        </w:rPr>
+      </w:pPr>
+    </w:p>
+    <w:p>
+      <w:r>
+        <w:t>Our project milestones are segmented into three main parts, each with specific deliverables:</w:t>
+      </w:r>
     </w:p>
     <w:p>
       <w:pPr>
         <w:pStyle w:val="ListParagraph"/>
         <w:numPr>
           <w:ilvl w:val="0"/>
-          <w:numId w:val="14"/>
+          <w:numId w:val="16"/>
         </w:numPr>
         <w:rPr>
           <w:lang w:val="en-GB"/>
@@ -7770,17 +6976,31 @@
       </w:pPr>
       <w:r>
         <w:rPr>
-          <w:lang w:val="en-GB"/>
-        </w:rPr>
-        <w:t>Limited Time: The time constraint for both of our previous projects has prevented us from completing these project flows at our best ability. With SplashScreen, we are mitigating this by starting our software iterations earlier in the SDLC.</w:t>
-      </w:r>
+          <w:b/>
+          <w:lang w:val="en-GB"/>
+        </w:rPr>
+        <w:t>Part 1:</w:t>
+      </w:r>
+      <w:r>
+        <w:rPr>
+          <w:lang w:val="en-GB"/>
+        </w:rPr>
+        <w:t xml:space="preserve"> Documentation</w:t>
+      </w:r>
+    </w:p>
+    <w:p>
+      <w:pPr>
+        <w:rPr>
+          <w:lang w:val="en-GB"/>
+        </w:rPr>
+      </w:pPr>
     </w:p>
     <w:p>
       <w:pPr>
         <w:pStyle w:val="ListParagraph"/>
         <w:numPr>
           <w:ilvl w:val="0"/>
-          <w:numId w:val="14"/>
+          <w:numId w:val="17"/>
         </w:numPr>
         <w:rPr>
           <w:lang w:val="en-GB"/>
@@ -7790,81 +7010,532 @@
         <w:rPr>
           <w:lang w:val="en-GB"/>
         </w:rPr>
-        <w:t xml:space="preserve">Limited Resources: </w:t>
-      </w:r>
-      <w:r>
-        <w:rPr>
-          <w:lang w:val="en-GB"/>
-        </w:rPr>
-        <w:t xml:space="preserve">As this project is currently unfunded, we are limited to a catalogue of digital resources we can use. </w:t>
-      </w:r>
-      <w:r>
-        <w:rPr>
-          <w:lang w:val="en-GB"/>
-        </w:rPr>
-        <w:t xml:space="preserve">What we have recently encountered during our project management is that </w:t>
+        <w:t>Deliverables: Project Proposal, Business Case, System Requirements, Specifications, and Technical Design.</w:t>
+      </w:r>
+    </w:p>
+    <w:p>
+      <w:pPr>
+        <w:pStyle w:val="ListParagraph"/>
+        <w:rPr>
+          <w:lang w:val="en-GB"/>
+        </w:rPr>
+      </w:pPr>
+    </w:p>
+    <w:p>
+      <w:pPr>
+        <w:pStyle w:val="ListParagraph"/>
+        <w:numPr>
+          <w:ilvl w:val="0"/>
+          <w:numId w:val="19"/>
+        </w:numPr>
+        <w:rPr>
+          <w:lang w:val="en-GB"/>
+        </w:rPr>
+      </w:pPr>
+      <w:r>
+        <w:rPr>
+          <w:b/>
+          <w:lang w:val="en-GB"/>
+        </w:rPr>
+        <w:t>Part 2:</w:t>
+      </w:r>
+      <w:r>
+        <w:rPr>
+          <w:lang w:val="en-GB"/>
+        </w:rPr>
+        <w:t xml:space="preserve"> Implementation &amp; Development</w:t>
+      </w:r>
+    </w:p>
+    <w:p>
+      <w:pPr>
+        <w:rPr>
+          <w:lang w:val="en-GB"/>
+        </w:rPr>
+      </w:pPr>
+    </w:p>
+    <w:p>
+      <w:pPr>
+        <w:pStyle w:val="ListParagraph"/>
+        <w:numPr>
+          <w:ilvl w:val="0"/>
+          <w:numId w:val="20"/>
+        </w:numPr>
+        <w:rPr>
+          <w:lang w:val="en-GB"/>
+        </w:rPr>
+      </w:pPr>
+      <w:r>
+        <w:rPr>
+          <w:lang w:val="en-GB"/>
+        </w:rPr>
+        <w:t>Deliverables: Backend, frontend, and design of the application.</w:t>
+      </w:r>
+    </w:p>
+    <w:p>
+      <w:pPr>
+        <w:rPr>
+          <w:lang w:val="en-GB"/>
+        </w:rPr>
+      </w:pPr>
+    </w:p>
+    <w:p>
+      <w:pPr>
+        <w:pStyle w:val="ListParagraph"/>
+        <w:numPr>
+          <w:ilvl w:val="0"/>
+          <w:numId w:val="21"/>
+        </w:numPr>
+        <w:rPr>
+          <w:lang w:val="en-GB"/>
+        </w:rPr>
+      </w:pPr>
+      <w:r>
+        <w:rPr>
+          <w:b/>
+          <w:lang w:val="en-GB"/>
+        </w:rPr>
+        <w:t>Part 3:</w:t>
+      </w:r>
+      <w:r>
+        <w:rPr>
+          <w:lang w:val="en-GB"/>
+        </w:rPr>
+        <w:t xml:space="preserve"> Finalization &amp; Submission</w:t>
+      </w:r>
+    </w:p>
+    <w:p>
+      <w:pPr>
+        <w:rPr>
+          <w:lang w:val="en-GB"/>
+        </w:rPr>
+      </w:pPr>
+    </w:p>
+    <w:p>
+      <w:pPr>
+        <w:pStyle w:val="ListParagraph"/>
+        <w:numPr>
+          <w:ilvl w:val="0"/>
+          <w:numId w:val="22"/>
+        </w:numPr>
+        <w:rPr>
+          <w:lang w:val="en-GB"/>
+        </w:rPr>
+      </w:pPr>
+      <w:r>
+        <w:rPr>
+          <w:lang w:val="en-GB"/>
+        </w:rPr>
+        <w:t>Deliverables: Final bug fixes, design improvements, and the final presentation of our system.</w:t>
+      </w:r>
+    </w:p>
+    <w:p>
+      <w:pPr>
+        <w:rPr>
+          <w:lang w:val="en-GB"/>
+        </w:rPr>
+      </w:pPr>
+    </w:p>
+    <w:p>
+      <w:pPr>
+        <w:rPr>
+          <w:rFonts w:asciiTheme="majorHAnsi" w:hAnsiTheme="majorHAnsi" w:cstheme="majorHAnsi"/>
+          <w:b/>
+          <w:sz w:val="32"/>
+          <w:szCs w:val="32"/>
+          <w:u w:val="single"/>
+          <w:lang w:val="en-GB"/>
+        </w:rPr>
+      </w:pPr>
+      <w:r>
+        <w:rPr>
+          <w:rFonts w:asciiTheme="majorHAnsi" w:hAnsiTheme="majorHAnsi" w:cstheme="majorHAnsi"/>
+          <w:b/>
+          <w:sz w:val="32"/>
+          <w:szCs w:val="32"/>
+          <w:u w:val="single"/>
+          <w:lang w:val="en-GB"/>
+        </w:rPr>
+        <w:t>Stakeholders</w:t>
+      </w:r>
+    </w:p>
+    <w:p>
+      <w:pPr>
+        <w:rPr>
+          <w:lang w:val="en-GB"/>
+        </w:rPr>
+      </w:pPr>
+    </w:p>
+    <w:p>
+      <w:pPr>
+        <w:pStyle w:val="ListParagraph"/>
+        <w:numPr>
+          <w:ilvl w:val="0"/>
+          <w:numId w:val="23"/>
+        </w:numPr>
+        <w:rPr>
+          <w:lang w:val="en-GB"/>
+        </w:rPr>
+      </w:pPr>
+      <w:r>
+        <w:rPr>
+          <w:b/>
+          <w:lang w:val="en-GB"/>
+        </w:rPr>
+        <w:t>Client:</w:t>
+      </w:r>
+      <w:r>
+        <w:rPr>
+          <w:lang w:val="en-GB"/>
+        </w:rPr>
+        <w:t xml:space="preserve"> </w:t>
+      </w:r>
+      <w:r>
+        <w:rPr>
+          <w:lang w:val="en-GB"/>
+        </w:rPr>
+        <w:t>Our end users are</w:t>
+      </w:r>
+      <w:r>
+        <w:rPr>
+          <w:lang w:val="en-GB"/>
+        </w:rPr>
+        <w:t xml:space="preserve"> the primary audience</w:t>
+      </w:r>
+      <w:r>
+        <w:rPr>
+          <w:lang w:val="en-GB"/>
+        </w:rPr>
+        <w:t xml:space="preserve"> and critical</w:t>
+      </w:r>
+      <w:r>
+        <w:rPr>
+          <w:lang w:val="en-GB"/>
+        </w:rPr>
+        <w:t xml:space="preserve"> stakeholders whose needs and feedback will shape the system's usability and features.</w:t>
+      </w:r>
+      <w:r>
+        <w:rPr>
+          <w:lang w:val="en-GB"/>
+        </w:rPr>
+        <w:t xml:space="preserve"> While we</w:t>
+      </w:r>
+      <w:r>
+        <w:rPr>
+          <w:lang w:val="en-GB"/>
+        </w:rPr>
+        <w:t xml:space="preserve"> have the </w:t>
+      </w:r>
+      <w:r>
+        <w:rPr>
+          <w:i/>
+          <w:lang w:val="en-GB"/>
+        </w:rPr>
+        <w:t>Swimpool Centre</w:t>
+      </w:r>
+      <w:r>
+        <w:rPr>
+          <w:lang w:val="en-GB"/>
+        </w:rPr>
+        <w:t xml:space="preserve"> team for the business model review, we are also approaching potential</w:t>
+      </w:r>
+      <w:r>
+        <w:rPr>
+          <w:lang w:val="en-GB"/>
+        </w:rPr>
+        <w:t xml:space="preserve"> individuals for the DIY model.</w:t>
+      </w:r>
+    </w:p>
+    <w:p>
+      <w:pPr>
+        <w:rPr>
+          <w:lang w:val="en-GB"/>
+        </w:rPr>
+      </w:pPr>
+    </w:p>
+    <w:p>
+      <w:pPr>
+        <w:pStyle w:val="ListParagraph"/>
+        <w:numPr>
+          <w:ilvl w:val="0"/>
+          <w:numId w:val="25"/>
+        </w:numPr>
+        <w:rPr>
+          <w:lang w:val="en-GB"/>
+        </w:rPr>
+      </w:pPr>
+      <w:r>
+        <w:rPr>
+          <w:b/>
+          <w:lang w:val="en-GB"/>
+        </w:rPr>
+        <w:t>Reference Business:</w:t>
+      </w:r>
+      <w:r>
+        <w:rPr>
+          <w:lang w:val="en-GB"/>
+        </w:rPr>
+        <w:t xml:space="preserve"> </w:t>
+      </w:r>
+      <w:r>
+        <w:rPr>
+          <w:i/>
+          <w:lang w:val="en-GB"/>
+        </w:rPr>
+        <w:t>Swimpool centre</w:t>
+      </w:r>
+      <w:r>
+        <w:rPr>
+          <w:i/>
+          <w:lang w:val="en-GB"/>
+        </w:rPr>
+        <w:t xml:space="preserve">, </w:t>
+      </w:r>
+      <w:r>
+        <w:rPr>
+          <w:lang w:val="en-GB"/>
+        </w:rPr>
+        <w:t>our reference for the business model,</w:t>
+      </w:r>
+      <w:r>
+        <w:rPr>
+          <w:lang w:val="en-GB"/>
+        </w:rPr>
+        <w:t xml:space="preserve"> will clarify details about their services, products, and processes to ensure accurate representation within the app.</w:t>
+      </w:r>
+    </w:p>
+    <w:p>
+      <w:pPr>
+        <w:rPr>
+          <w:lang w:val="en-GB"/>
+        </w:rPr>
+      </w:pPr>
+    </w:p>
+    <w:p>
+      <w:pPr>
+        <w:pStyle w:val="ListParagraph"/>
+        <w:numPr>
+          <w:ilvl w:val="0"/>
+          <w:numId w:val="26"/>
+        </w:numPr>
+        <w:rPr>
+          <w:lang w:val="en-GB"/>
+        </w:rPr>
+      </w:pPr>
+      <w:r>
+        <w:rPr>
+          <w:b/>
+          <w:lang w:val="en-GB"/>
+        </w:rPr>
+        <w:t>Project Sponsor:</w:t>
+      </w:r>
+      <w:r>
+        <w:rPr>
+          <w:lang w:val="en-GB"/>
+        </w:rPr>
+        <w:t xml:space="preserve"> </w:t>
+      </w:r>
+      <w:r>
+        <w:rPr>
+          <w:i/>
+          <w:lang w:val="en-GB"/>
+        </w:rPr>
+        <w:t>Nelson Mandela University</w:t>
+      </w:r>
+      <w:r>
+        <w:rPr>
+          <w:lang w:val="en-GB"/>
+        </w:rPr>
+        <w:t xml:space="preserve"> </w:t>
+      </w:r>
+      <w:r>
+        <w:rPr>
+          <w:lang w:val="en-GB"/>
+        </w:rPr>
+        <w:t xml:space="preserve">has provided us </w:t>
+      </w:r>
+      <w:r>
+        <w:rPr>
+          <w:lang w:val="en-GB"/>
+        </w:rPr>
+        <w:t>with the project structure, template plan and computing resources to execute this project.</w:t>
+      </w:r>
+    </w:p>
+    <w:p>
+      <w:pPr>
+        <w:rPr>
+          <w:lang w:val="en-GB"/>
+        </w:rPr>
+      </w:pPr>
+    </w:p>
+    <w:p>
+      <w:pPr>
+        <w:pStyle w:val="ListParagraph"/>
+        <w:numPr>
+          <w:ilvl w:val="0"/>
+          <w:numId w:val="26"/>
+        </w:numPr>
+        <w:rPr>
+          <w:lang w:val="en-GB"/>
+        </w:rPr>
+      </w:pPr>
+      <w:r>
+        <w:rPr>
+          <w:b/>
+          <w:lang w:val="en-GB"/>
+        </w:rPr>
+        <w:t>Project Team</w:t>
+      </w:r>
+      <w:r>
+        <w:rPr>
+          <w:b/>
+          <w:lang w:val="en-GB"/>
+        </w:rPr>
+        <w:t>:</w:t>
+      </w:r>
+      <w:r>
+        <w:rPr>
+          <w:lang w:val="en-GB"/>
+        </w:rPr>
+        <w:t xml:space="preserve"> </w:t>
+      </w:r>
+      <w:r>
+        <w:rPr>
+          <w:b/>
+          <w:i/>
+          <w:lang w:val="en-GB"/>
+        </w:rPr>
+        <w:t xml:space="preserve">The Ripple Effect </w:t>
+      </w:r>
+      <w:r>
+        <w:rPr>
+          <w:lang w:val="en-GB"/>
+        </w:rPr>
+        <w:t>team consist of our database designer and administrator Line Redpath, the UI/</w:t>
       </w:r>
       <w:proofErr w:type="spellStart"/>
       <w:r>
         <w:rPr>
           <w:lang w:val="en-GB"/>
         </w:rPr>
-        <w:t>ClickUp</w:t>
+        <w:t>UX</w:t>
       </w:r>
       <w:proofErr w:type="spellEnd"/>
       <w:r>
         <w:rPr>
           <w:lang w:val="en-GB"/>
         </w:rPr>
-        <w:t xml:space="preserve">, our previous project management tool has limited our access to the Gantt Chart view, something crucial for our workflow. We have decided to migrate to using </w:t>
+        <w:t xml:space="preserve"> designer Juanette Viljoen and the software developer, Tinotenda Mhedziso. We based our team model off the .NET modal-view-controller (</w:t>
       </w:r>
       <w:proofErr w:type="spellStart"/>
       <w:r>
         <w:rPr>
           <w:lang w:val="en-GB"/>
         </w:rPr>
-        <w:t>ZenHub</w:t>
+        <w:t>MVC</w:t>
       </w:r>
       <w:proofErr w:type="spellEnd"/>
       <w:r>
         <w:rPr>
           <w:lang w:val="en-GB"/>
         </w:rPr>
-        <w:t>, a free open-source GitHub integration for project management.</w:t>
-      </w:r>
-    </w:p>
-    <w:p>
-      <w:pPr>
-        <w:rPr>
-          <w:lang w:val="en-GB"/>
-        </w:rPr>
-      </w:pPr>
-    </w:p>
-    <w:p>
-      <w:pPr>
-        <w:rPr>
-          <w:lang w:val="en-GB"/>
-        </w:rPr>
-      </w:pPr>
-      <w:r>
-        <w:rPr>
-          <w:highlight w:val="yellow"/>
-          <w:lang w:val="en-GB"/>
-        </w:rPr>
-        <w:t>[After other sections]</w:t>
-      </w:r>
-    </w:p>
-    <w:p>
-      <w:pPr>
-        <w:rPr>
-          <w:lang w:val="en-GB"/>
-        </w:rPr>
-      </w:pPr>
-      <w:r>
-        <w:rPr>
-          <w:lang w:val="en-GB"/>
-        </w:rPr>
-        <w:t xml:space="preserve">It is evident that the project plan is a crucial section in developing </w:t>
+        <w:t xml:space="preserve">) architecture. While we are not using this technology style, we found it to be </w:t>
+      </w:r>
+      <w:r>
+        <w:rPr>
+          <w:lang w:val="en-GB"/>
+        </w:rPr>
+        <w:t>highly applicable to our proposed solution</w:t>
+      </w:r>
+      <w:r>
+        <w:rPr>
+          <w:lang w:val="en-GB"/>
+        </w:rPr>
+        <w:t xml:space="preserve">. Evidently as seen from </w:t>
+      </w:r>
+      <w:r>
+        <w:rPr>
+          <w:b/>
+          <w:lang w:val="en-GB"/>
+        </w:rPr>
+        <w:t>Figure 4.2</w:t>
+      </w:r>
+      <w:r>
+        <w:rPr>
+          <w:lang w:val="en-GB"/>
+        </w:rPr>
+        <w:t>, some tasks are not exclusive to the team member role rather most tasks depend on others to be complete.</w:t>
+      </w:r>
+    </w:p>
+    <w:p>
+      <w:pPr>
+        <w:rPr>
+          <w:lang w:val="en-GB"/>
+        </w:rPr>
+      </w:pPr>
+    </w:p>
+    <w:p>
+      <w:pPr>
+        <w:pStyle w:val="ListParagraph"/>
+        <w:numPr>
+          <w:ilvl w:val="0"/>
+          <w:numId w:val="26"/>
+        </w:numPr>
+        <w:rPr>
+          <w:lang w:val="en-GB"/>
+        </w:rPr>
+      </w:pPr>
+      <w:r>
+        <w:rPr>
+          <w:b/>
+          <w:lang w:val="en-GB"/>
+        </w:rPr>
+        <w:t>Project Supervisor</w:t>
+      </w:r>
+      <w:r>
+        <w:rPr>
+          <w:lang w:val="en-GB"/>
+        </w:rPr>
+        <w:t xml:space="preserve">: </w:t>
+      </w:r>
+      <w:r>
+        <w:rPr>
+          <w:lang w:val="en-GB"/>
+        </w:rPr>
+        <w:t>Mr</w:t>
+      </w:r>
+      <w:r>
+        <w:rPr>
+          <w:lang w:val="en-GB"/>
+        </w:rPr>
+        <w:t xml:space="preserve"> </w:t>
+      </w:r>
+      <w:proofErr w:type="spellStart"/>
+      <w:r>
+        <w:rPr>
+          <w:lang w:val="en-GB"/>
+        </w:rPr>
+        <w:t>Vuyolwethu</w:t>
+      </w:r>
+      <w:proofErr w:type="spellEnd"/>
+      <w:r>
+        <w:rPr>
+          <w:lang w:val="en-GB"/>
+        </w:rPr>
+        <w:t xml:space="preserve"> </w:t>
+      </w:r>
+      <w:proofErr w:type="spellStart"/>
+      <w:r>
+        <w:rPr>
+          <w:lang w:val="en-GB"/>
+        </w:rPr>
+        <w:t>Mdunyelwa</w:t>
+      </w:r>
+      <w:proofErr w:type="spellEnd"/>
+      <w:r>
+        <w:rPr>
+          <w:lang w:val="en-GB"/>
+        </w:rPr>
+        <w:t xml:space="preserve"> serves as </w:t>
       </w:r>
       <w:r>
         <w:rPr>
@@ -7875,83 +7546,49 @@
       </w:r>
       <w:r>
         <w:rPr>
-          <w:i/>
-          <w:lang w:val="en-GB"/>
-        </w:rPr>
-        <w:t xml:space="preserve"> </w:t>
-      </w:r>
-      <w:r>
-        <w:rPr>
-          <w:lang w:val="en-GB"/>
-        </w:rPr>
-        <w:t xml:space="preserve">thus we have decided to map out our entire workflow on </w:t>
-      </w:r>
-      <w:proofErr w:type="spellStart"/>
-      <w:r>
-        <w:rPr>
-          <w:lang w:val="en-GB"/>
-        </w:rPr>
-        <w:t>ZenHub</w:t>
-      </w:r>
-      <w:proofErr w:type="spellEnd"/>
-      <w:r>
-        <w:rPr>
-          <w:lang w:val="en-GB"/>
-        </w:rPr>
-        <w:t xml:space="preserve"> using the timeline feature, </w:t>
-      </w:r>
-      <w:r>
-        <w:rPr>
-          <w:b/>
-          <w:lang w:val="en-GB"/>
-        </w:rPr>
-        <w:t>Figure 4.1</w:t>
-      </w:r>
-      <w:r>
-        <w:rPr>
-          <w:lang w:val="en-GB"/>
-        </w:rPr>
-        <w:t xml:space="preserve">. This is similar to other Gantt chart features present by project management tools such as </w:t>
-      </w:r>
-      <w:proofErr w:type="spellStart"/>
-      <w:r>
-        <w:rPr>
-          <w:lang w:val="en-GB"/>
-        </w:rPr>
-        <w:t>ClickUp</w:t>
-      </w:r>
-      <w:proofErr w:type="spellEnd"/>
-      <w:r>
-        <w:rPr>
-          <w:lang w:val="en-GB"/>
-        </w:rPr>
-        <w:t xml:space="preserve"> and Wrike but</w:t>
-      </w:r>
-      <w:r>
-        <w:rPr>
-          <w:lang w:val="en-GB"/>
-        </w:rPr>
-        <w:t xml:space="preserve"> aligns with our project resources.</w:t>
-      </w:r>
-    </w:p>
-    <w:p>
-      <w:pPr>
-        <w:rPr>
-          <w:lang w:val="en-GB"/>
-        </w:rPr>
-      </w:pPr>
-      <w:r>
-        <w:rPr>
+          <w:lang w:val="en-GB"/>
+        </w:rPr>
+        <w:t>’s project supervisor, a</w:t>
+      </w:r>
+      <w:r>
+        <w:rPr>
+          <w:lang w:val="en-GB"/>
+        </w:rPr>
+        <w:t xml:space="preserve">n important stakeholder who ensures academic compliance, provides guidance, and is responsible for marking and grading </w:t>
+      </w:r>
+      <w:r>
+        <w:rPr>
+          <w:lang w:val="en-GB"/>
+        </w:rPr>
+        <w:t>our</w:t>
+      </w:r>
+      <w:r>
+        <w:rPr>
+          <w:lang w:val="en-GB"/>
+        </w:rPr>
+        <w:t xml:space="preserve"> project.</w:t>
+      </w:r>
+    </w:p>
+    <w:p>
+      <w:pPr>
+        <w:rPr>
+          <w:b/>
+          <w:lang w:val="en-GB"/>
+        </w:rPr>
+      </w:pPr>
+    </w:p>
+    <w:p>
+      <w:pPr>
+        <w:rPr>
+          <w:lang w:val="en-GB"/>
+        </w:rPr>
+      </w:pPr>
+      <w:r>
+        <w:rPr>
+          <w:noProof/>
           <w:lang w:val="en-GB"/>
         </w:rPr>
         <w:lastRenderedPageBreak/>
-        <w:t xml:space="preserve"> </w:t>
-      </w:r>
-      <w:r>
-        <w:rPr>
-          <w:noProof/>
-          <w:lang w:val="en-GB"/>
-        </w:rPr>
         <w:drawing>
           <wp:inline distT="0" distB="0" distL="0" distR="0" wp14:anchorId="2F0F5433" wp14:editId="581B4D00">
             <wp:extent cx="5727700" cy="2829560"/>
@@ -7998,6 +7635,43 @@
     </w:p>
     <w:p>
       <w:pPr>
+        <w:pStyle w:val="subtitle"/>
+        <w:ind w:left="3600" w:firstLine="720"/>
+        <w:rPr>
+          <w:rFonts w:asciiTheme="minorHAnsi" w:hAnsiTheme="minorHAnsi" w:cstheme="minorHAnsi"/>
+          <w:b/>
+          <w:sz w:val="24"/>
+          <w:szCs w:val="24"/>
+        </w:rPr>
+      </w:pPr>
+      <w:bookmarkStart w:id="4" w:name="_GoBack"/>
+      <w:bookmarkEnd w:id="4"/>
+      <w:r>
+        <w:rPr>
+          <w:rFonts w:asciiTheme="minorHAnsi" w:hAnsiTheme="minorHAnsi" w:cstheme="minorHAnsi"/>
+          <w:b/>
+          <w:sz w:val="24"/>
+          <w:szCs w:val="24"/>
+        </w:rPr>
+        <w:t>Figure 4.1</w:t>
+      </w:r>
+    </w:p>
+    <w:p>
+      <w:pPr>
+        <w:rPr>
+          <w:lang w:val="en-GB"/>
+        </w:rPr>
+      </w:pPr>
+    </w:p>
+    <w:p>
+      <w:pPr>
+        <w:rPr>
+          <w:lang w:val="en-GB"/>
+        </w:rPr>
+      </w:pPr>
+    </w:p>
+    <w:p>
+      <w:pPr>
         <w:rPr>
           <w:lang w:val="en-GB"/>
         </w:rPr>
@@ -8053,379 +7727,78 @@
     </w:p>
     <w:p>
       <w:pPr>
-        <w:pStyle w:val="List-Item-1-ItemPara-XY"/>
-        <w:numPr>
-          <w:ilvl w:val="0"/>
-          <w:numId w:val="0"/>
-        </w:numPr>
-        <w:jc w:val="both"/>
-        <w:rPr>
-          <w:rFonts w:asciiTheme="minorHAnsi" w:hAnsiTheme="minorHAnsi"/>
-          <w:iCs/>
-          <w:color w:val="auto"/>
-          <w:lang w:val="en-GB"/>
-        </w:rPr>
-      </w:pPr>
-      <w:r>
-        <w:rPr>
-          <w:rFonts w:asciiTheme="minorHAnsi" w:hAnsiTheme="minorHAnsi"/>
-          <w:iCs/>
-          <w:color w:val="auto"/>
-          <w:lang w:val="en-GB"/>
-        </w:rPr>
-        <w:t>Our pro</w:t>
-      </w:r>
-      <w:r>
-        <w:rPr>
-          <w:rFonts w:asciiTheme="minorHAnsi" w:hAnsiTheme="minorHAnsi"/>
-          <w:iCs/>
-          <w:color w:val="auto"/>
-          <w:lang w:val="en-GB"/>
-        </w:rPr>
-        <w:t>ject comprises o</w:t>
-      </w:r>
-      <w:r>
-        <w:rPr>
-          <w:rFonts w:asciiTheme="minorHAnsi" w:hAnsiTheme="minorHAnsi"/>
-          <w:iCs/>
-          <w:color w:val="auto"/>
-          <w:lang w:val="en-GB"/>
-        </w:rPr>
-        <w:t>f the following sections</w:t>
-      </w:r>
-      <w:r>
-        <w:rPr>
-          <w:rFonts w:asciiTheme="minorHAnsi" w:hAnsiTheme="minorHAnsi"/>
-          <w:iCs/>
-          <w:color w:val="auto"/>
-          <w:lang w:val="en-GB"/>
-        </w:rPr>
-        <w:t xml:space="preserve">: </w:t>
-      </w:r>
-    </w:p>
-    <w:p>
-      <w:pPr>
-        <w:pStyle w:val="List-Item-1-ItemPara-XY"/>
-        <w:numPr>
-          <w:ilvl w:val="0"/>
-          <w:numId w:val="0"/>
-        </w:numPr>
-        <w:jc w:val="both"/>
-        <w:rPr>
-          <w:rFonts w:asciiTheme="minorHAnsi" w:hAnsiTheme="minorHAnsi"/>
-          <w:iCs/>
-          <w:color w:val="auto"/>
-          <w:lang w:val="en-GB"/>
-        </w:rPr>
-      </w:pPr>
-      <w:r>
-        <w:rPr>
-          <w:rFonts w:asciiTheme="minorHAnsi" w:hAnsiTheme="minorHAnsi"/>
-          <w:iCs/>
-          <w:color w:val="auto"/>
-          <w:lang w:val="en-GB"/>
-        </w:rPr>
-        <w:t xml:space="preserve">Project </w:t>
-      </w:r>
-      <w:r>
-        <w:rPr>
-          <w:rFonts w:asciiTheme="minorHAnsi" w:hAnsiTheme="minorHAnsi"/>
-          <w:iCs/>
-          <w:color w:val="auto"/>
-          <w:lang w:val="en-GB"/>
-        </w:rPr>
-        <w:t xml:space="preserve">Proposal, Business Case, System Requirements, </w:t>
-      </w:r>
-      <w:r>
-        <w:rPr>
-          <w:rFonts w:asciiTheme="minorHAnsi" w:hAnsiTheme="minorHAnsi"/>
-          <w:iCs/>
-          <w:color w:val="auto"/>
-          <w:lang w:val="en-GB"/>
-        </w:rPr>
-        <w:t>Specifications</w:t>
-      </w:r>
-      <w:r>
-        <w:rPr>
-          <w:rFonts w:asciiTheme="minorHAnsi" w:hAnsiTheme="minorHAnsi"/>
-          <w:iCs/>
-          <w:color w:val="auto"/>
-          <w:lang w:val="en-GB"/>
-        </w:rPr>
-        <w:t xml:space="preserve"> and Technical Design, Implementation, Final Submission, System Presentation</w:t>
-      </w:r>
-      <w:r>
-        <w:rPr>
-          <w:rFonts w:asciiTheme="minorHAnsi" w:hAnsiTheme="minorHAnsi"/>
-          <w:iCs/>
-          <w:color w:val="auto"/>
-          <w:lang w:val="en-GB"/>
-        </w:rPr>
-        <w:t xml:space="preserve">. We have organized our Bi-weekly sprints based on each section submission. Each </w:t>
-      </w:r>
-      <w:r>
-        <w:rPr>
-          <w:rFonts w:asciiTheme="minorHAnsi" w:hAnsiTheme="minorHAnsi"/>
-          <w:iCs/>
-          <w:color w:val="auto"/>
-          <w:lang w:val="en-GB"/>
-        </w:rPr>
-        <w:t>s</w:t>
-      </w:r>
-      <w:r>
-        <w:rPr>
-          <w:rFonts w:asciiTheme="minorHAnsi" w:hAnsiTheme="minorHAnsi"/>
-          <w:iCs/>
-          <w:color w:val="auto"/>
-          <w:lang w:val="en-GB"/>
-        </w:rPr>
-        <w:t xml:space="preserve">ection </w:t>
-      </w:r>
-      <w:r>
-        <w:rPr>
-          <w:rFonts w:asciiTheme="minorHAnsi" w:hAnsiTheme="minorHAnsi"/>
-          <w:iCs/>
-          <w:color w:val="auto"/>
-          <w:lang w:val="en-GB"/>
-        </w:rPr>
-        <w:t xml:space="preserve">is then segmented into feasible tasks. Our current sprint, the Business Case is broken up into a couple of tasks such as Write Introduction, Section 1.1 Problem Statement etc. where each task can have subtasks represented by the number to completion, </w:t>
-      </w:r>
-      <w:r>
-        <w:rPr>
-          <w:rFonts w:asciiTheme="minorHAnsi" w:hAnsiTheme="minorHAnsi"/>
-          <w:i/>
-          <w:iCs/>
-          <w:color w:val="auto"/>
-          <w:lang w:val="en-GB"/>
-        </w:rPr>
-        <w:t>5/15</w:t>
-      </w:r>
-      <w:r>
-        <w:rPr>
-          <w:rFonts w:asciiTheme="minorHAnsi" w:hAnsiTheme="minorHAnsi"/>
-          <w:iCs/>
-          <w:color w:val="auto"/>
-          <w:lang w:val="en-GB"/>
-        </w:rPr>
-        <w:t xml:space="preserve"> for example.</w:t>
-      </w:r>
-      <w:r>
-        <w:rPr>
-          <w:rFonts w:asciiTheme="minorHAnsi" w:hAnsiTheme="minorHAnsi"/>
-          <w:iCs/>
-          <w:color w:val="auto"/>
-          <w:lang w:val="en-GB"/>
-        </w:rPr>
-        <w:t xml:space="preserve"> As viewed in </w:t>
-      </w:r>
-      <w:r>
-        <w:rPr>
-          <w:rFonts w:asciiTheme="minorHAnsi" w:hAnsiTheme="minorHAnsi"/>
-          <w:b/>
-          <w:iCs/>
-          <w:color w:val="auto"/>
-          <w:lang w:val="en-GB"/>
+        <w:pStyle w:val="subtitle"/>
+        <w:ind w:left="3600" w:firstLine="720"/>
+        <w:rPr>
+          <w:rFonts w:asciiTheme="minorHAnsi" w:hAnsiTheme="minorHAnsi" w:cstheme="minorHAnsi"/>
+          <w:b/>
+          <w:sz w:val="24"/>
+          <w:szCs w:val="24"/>
+        </w:rPr>
+      </w:pPr>
+      <w:r>
+        <w:rPr>
+          <w:rFonts w:asciiTheme="minorHAnsi" w:hAnsiTheme="minorHAnsi" w:cstheme="minorHAnsi"/>
+          <w:b/>
+          <w:sz w:val="24"/>
+          <w:szCs w:val="24"/>
         </w:rPr>
         <w:t>Figure 4.2</w:t>
       </w:r>
-      <w:r>
-        <w:rPr>
-          <w:rFonts w:asciiTheme="minorHAnsi" w:hAnsiTheme="minorHAnsi"/>
-          <w:iCs/>
-          <w:color w:val="auto"/>
-          <w:lang w:val="en-GB"/>
-        </w:rPr>
-        <w:t xml:space="preserve">, </w:t>
-      </w:r>
-      <w:r>
-        <w:rPr>
-          <w:rFonts w:asciiTheme="minorHAnsi" w:hAnsiTheme="minorHAnsi"/>
-          <w:iCs/>
-          <w:color w:val="auto"/>
-          <w:lang w:val="en-GB"/>
-        </w:rPr>
-        <w:t>e</w:t>
-      </w:r>
-      <w:r>
-        <w:rPr>
-          <w:rFonts w:asciiTheme="minorHAnsi" w:hAnsiTheme="minorHAnsi"/>
-          <w:iCs/>
-          <w:color w:val="auto"/>
-          <w:lang w:val="en-GB"/>
-        </w:rPr>
-        <w:t>ach project member is assigned a set of tasks to complete</w:t>
-      </w:r>
-      <w:r>
-        <w:rPr>
-          <w:rFonts w:asciiTheme="minorHAnsi" w:hAnsiTheme="minorHAnsi"/>
-          <w:iCs/>
-          <w:color w:val="auto"/>
-          <w:lang w:val="en-GB"/>
-        </w:rPr>
-        <w:t>, with a respective start and end date,</w:t>
-      </w:r>
-      <w:r>
-        <w:rPr>
-          <w:rFonts w:asciiTheme="minorHAnsi" w:hAnsiTheme="minorHAnsi"/>
-          <w:iCs/>
-          <w:color w:val="auto"/>
-          <w:lang w:val="en-GB"/>
-        </w:rPr>
-        <w:t xml:space="preserve"> for </w:t>
-      </w:r>
-      <w:r>
-        <w:rPr>
-          <w:rFonts w:asciiTheme="minorHAnsi" w:hAnsiTheme="minorHAnsi"/>
-          <w:iCs/>
-          <w:color w:val="auto"/>
-          <w:lang w:val="en-GB"/>
-        </w:rPr>
-        <w:t>a</w:t>
-      </w:r>
-      <w:r>
-        <w:rPr>
-          <w:rFonts w:asciiTheme="minorHAnsi" w:hAnsiTheme="minorHAnsi"/>
-          <w:iCs/>
-          <w:color w:val="auto"/>
-          <w:lang w:val="en-GB"/>
-        </w:rPr>
-        <w:t xml:space="preserve"> respective sprint and after each sprint, each </w:t>
-      </w:r>
-      <w:r>
-        <w:rPr>
-          <w:rFonts w:asciiTheme="minorHAnsi" w:hAnsiTheme="minorHAnsi"/>
-          <w:iCs/>
-          <w:color w:val="auto"/>
-          <w:lang w:val="en-GB"/>
-        </w:rPr>
-        <w:t xml:space="preserve">project </w:t>
-      </w:r>
-      <w:r>
-        <w:rPr>
-          <w:rFonts w:asciiTheme="minorHAnsi" w:hAnsiTheme="minorHAnsi"/>
-          <w:iCs/>
-          <w:color w:val="auto"/>
-          <w:lang w:val="en-GB"/>
-        </w:rPr>
-        <w:t>member presents</w:t>
-      </w:r>
-      <w:r>
-        <w:rPr>
-          <w:rFonts w:asciiTheme="minorHAnsi" w:hAnsiTheme="minorHAnsi"/>
-          <w:iCs/>
-          <w:color w:val="auto"/>
-          <w:lang w:val="en-GB"/>
-        </w:rPr>
-        <w:t xml:space="preserve"> their completed processes, challenges and insights.</w:t>
-      </w:r>
-    </w:p>
-    <w:p>
-      <w:pPr>
-        <w:pStyle w:val="List-Item-1-ItemPara-XY"/>
-        <w:numPr>
-          <w:ilvl w:val="0"/>
-          <w:numId w:val="0"/>
-        </w:numPr>
-        <w:jc w:val="both"/>
-        <w:rPr>
-          <w:rFonts w:asciiTheme="minorHAnsi" w:hAnsiTheme="minorHAnsi"/>
-          <w:iCs/>
-          <w:color w:val="auto"/>
-          <w:lang w:val="en-GB"/>
-        </w:rPr>
-      </w:pPr>
-      <w:r>
-        <w:rPr>
-          <w:rFonts w:asciiTheme="minorHAnsi" w:hAnsiTheme="minorHAnsi"/>
-          <w:iCs/>
-          <w:color w:val="auto"/>
-          <w:lang w:val="en-GB"/>
-        </w:rPr>
+    </w:p>
+    <w:p>
+      <w:pPr>
+        <w:pStyle w:val="subtitle"/>
+        <w:rPr>
+          <w:rFonts w:asciiTheme="minorHAnsi" w:hAnsiTheme="minorHAnsi" w:cstheme="minorHAnsi"/>
+          <w:b/>
+          <w:sz w:val="28"/>
+          <w:szCs w:val="28"/>
+        </w:rPr>
+      </w:pPr>
+    </w:p>
+    <w:p>
+      <w:pPr>
+        <w:pStyle w:val="subtitle"/>
+      </w:pPr>
+    </w:p>
+    <w:p>
+      <w:pPr>
+        <w:pStyle w:val="subtitle"/>
+      </w:pPr>
+    </w:p>
+    <w:p>
+      <w:pPr>
+        <w:pStyle w:val="subtitle"/>
+      </w:pPr>
+    </w:p>
+    <w:p>
+      <w:pPr>
+        <w:pStyle w:val="subtitle"/>
+      </w:pPr>
+    </w:p>
+    <w:p>
+      <w:pPr>
+        <w:pStyle w:val="subtitle"/>
+      </w:pPr>
+    </w:p>
+    <w:p>
+      <w:pPr>
+        <w:pStyle w:val="subtitle"/>
+      </w:pPr>
+    </w:p>
+    <w:p>
+      <w:pPr>
+        <w:pStyle w:val="subtitle"/>
+      </w:pPr>
+    </w:p>
+    <w:p>
+      <w:pPr>
+        <w:pStyle w:val="subtitle"/>
+      </w:pPr>
+      <w:proofErr w:type="gramStart"/>
+      <w:r>
         <w:lastRenderedPageBreak/>
-        <w:t xml:space="preserve">As </w:t>
-      </w:r>
-      <w:r>
-        <w:rPr>
-          <w:rFonts w:asciiTheme="minorHAnsi" w:hAnsiTheme="minorHAnsi"/>
-          <w:b/>
-          <w:i/>
-          <w:iCs/>
-          <w:color w:val="auto"/>
-          <w:lang w:val="en-GB"/>
-        </w:rPr>
-        <w:t>The Ripple Effect</w:t>
-      </w:r>
-      <w:r>
-        <w:rPr>
-          <w:rFonts w:asciiTheme="minorHAnsi" w:hAnsiTheme="minorHAnsi"/>
-          <w:b/>
-          <w:iCs/>
-          <w:color w:val="auto"/>
-          <w:lang w:val="en-GB"/>
-        </w:rPr>
-        <w:t xml:space="preserve">, </w:t>
-      </w:r>
-      <w:r>
-        <w:rPr>
-          <w:rFonts w:asciiTheme="minorHAnsi" w:hAnsiTheme="minorHAnsi"/>
-          <w:iCs/>
-          <w:color w:val="auto"/>
-          <w:lang w:val="en-GB"/>
-        </w:rPr>
-        <w:t>our 3 members</w:t>
-      </w:r>
-      <w:r>
-        <w:rPr>
-          <w:rFonts w:asciiTheme="minorHAnsi" w:hAnsiTheme="minorHAnsi"/>
-          <w:iCs/>
-          <w:color w:val="auto"/>
-          <w:lang w:val="en-GB"/>
-        </w:rPr>
-        <w:t xml:space="preserve"> are often busy with their personal life commitments.</w:t>
-      </w:r>
-      <w:r>
-        <w:rPr>
-          <w:rFonts w:asciiTheme="minorHAnsi" w:hAnsiTheme="minorHAnsi"/>
-          <w:iCs/>
-          <w:color w:val="auto"/>
-          <w:lang w:val="en-GB"/>
-        </w:rPr>
-        <w:t xml:space="preserve"> Th</w:t>
-      </w:r>
-      <w:r>
-        <w:rPr>
-          <w:rFonts w:asciiTheme="minorHAnsi" w:hAnsiTheme="minorHAnsi"/>
-          <w:iCs/>
-          <w:color w:val="auto"/>
-          <w:lang w:val="en-GB"/>
-        </w:rPr>
-        <w:t>at’s why we have chosen this agile based workflow that</w:t>
-      </w:r>
-      <w:r>
-        <w:rPr>
-          <w:rFonts w:asciiTheme="minorHAnsi" w:hAnsiTheme="minorHAnsi"/>
-          <w:iCs/>
-          <w:color w:val="auto"/>
-          <w:lang w:val="en-GB"/>
-        </w:rPr>
-        <w:t xml:space="preserve"> allows us to </w:t>
-      </w:r>
-      <w:r>
-        <w:rPr>
-          <w:rFonts w:asciiTheme="minorHAnsi" w:hAnsiTheme="minorHAnsi"/>
-          <w:iCs/>
-          <w:color w:val="auto"/>
-          <w:lang w:val="en-GB"/>
-        </w:rPr>
-        <w:t>operate in a flexible manner while not hindering productivity.</w:t>
-      </w:r>
-    </w:p>
-    <w:p>
-      <w:pPr>
-        <w:pStyle w:val="subtitle"/>
-      </w:pPr>
-      <w:proofErr w:type="gramStart"/>
-      <w:r>
         <w:t>1.6  Risk</w:t>
       </w:r>
       <w:proofErr w:type="gramEnd"/>
@@ -8680,16 +8053,7 @@
           <w:color w:val="00B0F0"/>
           <w:lang w:val="en-GB"/>
         </w:rPr>
-        <w:t xml:space="preserve"> This means that we transfer the risk to someone else. For example, we might send part of the work to another company. Then it is the other company, which needs to assume the risk.  Once we have categorised all the risks, we need to decide exactly what needs to be done, if something should be done. We need to prepare ourselves as best we can so that any potential events have as little impact on the project as possible. We can, of course, have free fruit available at work and encourage everyone to exercise regularly. But someone </w:t>
-      </w:r>
-      <w:r>
-        <w:rPr>
-          <w:rFonts w:asciiTheme="minorHAnsi" w:hAnsiTheme="minorHAnsi" w:cstheme="minorBidi"/>
-          <w:color w:val="00B0F0"/>
-          <w:lang w:val="en-GB"/>
-        </w:rPr>
-        <w:lastRenderedPageBreak/>
-        <w:t xml:space="preserve">will get sick in any case and then it is great to know how we handle that. Who is going to take over the sick person's work? When is it necessary for someone to step in? Should the person step in be someone in the team or someone from outside the team? In the case of the latter, where should the person be brought in from? How much </w:t>
+        <w:t xml:space="preserve"> This means that we transfer the risk to someone else. For example, we might send part of the work to another company. Then it is the other company, which needs to assume the risk.  Once we have categorised all the risks, we need to decide exactly what needs to be done, if something should be done. We need to prepare ourselves as best we can so that any potential events have as little impact on the project as possible. We can, of course, have free fruit available at work and encourage everyone to exercise regularly. But someone will get sick in any case and then it is great to know how we handle that. Who is going to take over the sick person's work? When is it necessary for someone to step in? Should the person step in be someone in the team or someone from outside the team? In the case of the latter, where should the person be brought in from? How much </w:t>
       </w:r>
       <w:r>
         <w:rPr>
@@ -8728,6 +8092,7 @@
           <w:color w:val="00B0F0"/>
           <w:lang w:val="en-GB"/>
         </w:rPr>
+        <w:lastRenderedPageBreak/>
         <w:t>Identify (at least) 4 risks to your project.  If you have time, add more, since the more you are able to identify at the start, the better you can plan for things to go wrong (and they usually do).  For each risk, state which type of risk it is and how you will treat/handle the risk.</w:t>
       </w:r>
     </w:p>
@@ -8751,6 +8116,427 @@
       </w:r>
       <w:r>
         <w:t>7</w:t>
+      </w:r>
+      <w:r>
+        <w:t xml:space="preserve">  </w:t>
+      </w:r>
+      <w:r>
+        <w:t>Annexure</w:t>
+      </w:r>
+      <w:proofErr w:type="gramEnd"/>
+    </w:p>
+    <w:p>
+      <w:pPr>
+        <w:rPr>
+          <w:lang w:val="en-GB"/>
+        </w:rPr>
+      </w:pPr>
+      <w:r>
+        <w:rPr>
+          <w:b/>
+          <w:lang w:val="en-GB"/>
+        </w:rPr>
+        <w:t>Figure 1.1:</w:t>
+      </w:r>
+      <w:r>
+        <w:rPr>
+          <w:lang w:val="en-GB"/>
+        </w:rPr>
+        <w:t xml:space="preserve"> A screenshot of the Orenda app’s home screen, showing its primary water chemistry calculator for professionals.</w:t>
+      </w:r>
+    </w:p>
+    <w:p>
+      <w:pPr>
+        <w:rPr>
+          <w:lang w:val="en-GB"/>
+        </w:rPr>
+      </w:pPr>
+    </w:p>
+    <w:p>
+      <w:pPr>
+        <w:rPr>
+          <w:lang w:val="en-GB"/>
+        </w:rPr>
+      </w:pPr>
+      <w:r>
+        <w:rPr>
+          <w:b/>
+          <w:lang w:val="en-GB"/>
+        </w:rPr>
+        <w:t>Figure 1.2:</w:t>
+      </w:r>
+      <w:r>
+        <w:rPr>
+          <w:lang w:val="en-GB"/>
+        </w:rPr>
+        <w:t xml:space="preserve"> A walkthrough screen in the Orenda app that guides new users on how to use the chemical calculator and understand water balance.</w:t>
+      </w:r>
+    </w:p>
+    <w:p>
+      <w:pPr>
+        <w:rPr>
+          <w:lang w:val="en-GB"/>
+        </w:rPr>
+      </w:pPr>
+    </w:p>
+    <w:p>
+      <w:pPr>
+        <w:rPr>
+          <w:lang w:val="en-GB"/>
+        </w:rPr>
+      </w:pPr>
+      <w:r>
+        <w:rPr>
+          <w:b/>
+          <w:lang w:val="en-GB"/>
+        </w:rPr>
+        <w:t>Figure 1.3:</w:t>
+      </w:r>
+      <w:r>
+        <w:rPr>
+          <w:lang w:val="en-GB"/>
+        </w:rPr>
+        <w:t xml:space="preserve"> An example of a product page within the Orenda app, illustrating the platform's exclusive focus on its own chemical product line.</w:t>
+      </w:r>
+    </w:p>
+    <w:p>
+      <w:pPr>
+        <w:rPr>
+          <w:lang w:val="en-GB"/>
+        </w:rPr>
+      </w:pPr>
+    </w:p>
+    <w:p>
+      <w:pPr>
+        <w:rPr>
+          <w:lang w:val="en-GB"/>
+        </w:rPr>
+      </w:pPr>
+      <w:r>
+        <w:rPr>
+          <w:b/>
+          <w:lang w:val="en-GB"/>
+        </w:rPr>
+        <w:t>Figure 2.1:</w:t>
+      </w:r>
+      <w:r>
+        <w:rPr>
+          <w:lang w:val="en-GB"/>
+        </w:rPr>
+        <w:t xml:space="preserve"> A view of the Pool Chemical Calculator’s multi-pool management system, which allows users to track different parameters for multiple properties.</w:t>
+      </w:r>
+    </w:p>
+    <w:p>
+      <w:pPr>
+        <w:rPr>
+          <w:lang w:val="en-GB"/>
+        </w:rPr>
+      </w:pPr>
+    </w:p>
+    <w:p>
+      <w:pPr>
+        <w:rPr>
+          <w:lang w:val="en-GB"/>
+        </w:rPr>
+      </w:pPr>
+      <w:r>
+        <w:rPr>
+          <w:b/>
+          <w:lang w:val="en-GB"/>
+        </w:rPr>
+        <w:t>Figure 2.2:</w:t>
+      </w:r>
+      <w:r>
+        <w:rPr>
+          <w:lang w:val="en-GB"/>
+        </w:rPr>
+        <w:t xml:space="preserve"> The event creation interface within the Pool Chemical Calculator app, demonstrating how users can schedule and create maintenance tasks.</w:t>
+      </w:r>
+    </w:p>
+    <w:p>
+      <w:pPr>
+        <w:rPr>
+          <w:lang w:val="en-GB"/>
+        </w:rPr>
+      </w:pPr>
+    </w:p>
+    <w:p>
+      <w:pPr>
+        <w:rPr>
+          <w:lang w:val="en-GB"/>
+        </w:rPr>
+      </w:pPr>
+      <w:r>
+        <w:rPr>
+          <w:b/>
+          <w:lang w:val="en-GB"/>
+        </w:rPr>
+        <w:t>Figure 2.3:</w:t>
+      </w:r>
+      <w:r>
+        <w:rPr>
+          <w:lang w:val="en-GB"/>
+        </w:rPr>
+        <w:t xml:space="preserve"> A view of a pool's calendar dashboard in the Pool Chemical Calculator app, showing completed and upcoming maintenance tasks.</w:t>
+      </w:r>
+    </w:p>
+    <w:p>
+      <w:pPr>
+        <w:rPr>
+          <w:lang w:val="en-GB"/>
+        </w:rPr>
+      </w:pPr>
+    </w:p>
+    <w:p>
+      <w:pPr>
+        <w:rPr>
+          <w:lang w:val="en-GB"/>
+        </w:rPr>
+      </w:pPr>
+      <w:r>
+        <w:rPr>
+          <w:b/>
+          <w:lang w:val="en-GB"/>
+        </w:rPr>
+        <w:t>Figure 3.1:</w:t>
+      </w:r>
+      <w:r>
+        <w:rPr>
+          <w:lang w:val="en-GB"/>
+        </w:rPr>
+        <w:t xml:space="preserve"> A screenshot of the Pool Math app's central card stack, which provides a simple and direct way to access various chemical calculation tools.</w:t>
+      </w:r>
+    </w:p>
+    <w:p>
+      <w:pPr>
+        <w:rPr>
+          <w:lang w:val="en-GB"/>
+        </w:rPr>
+      </w:pPr>
+    </w:p>
+    <w:p>
+      <w:pPr>
+        <w:rPr>
+          <w:lang w:val="en-GB"/>
+        </w:rPr>
+      </w:pPr>
+      <w:r>
+        <w:rPr>
+          <w:b/>
+          <w:lang w:val="en-GB"/>
+        </w:rPr>
+        <w:t>Figure 3.2:</w:t>
+      </w:r>
+      <w:r>
+        <w:rPr>
+          <w:lang w:val="en-GB"/>
+        </w:rPr>
+        <w:t xml:space="preserve"> A view of the Pool Math app's test results screen, showing how users can input readings to receive immediate dosing instructions.</w:t>
+      </w:r>
+    </w:p>
+    <w:p>
+      <w:pPr>
+        <w:rPr>
+          <w:lang w:val="en-GB"/>
+        </w:rPr>
+      </w:pPr>
+    </w:p>
+    <w:p>
+      <w:pPr>
+        <w:rPr>
+          <w:lang w:val="en-GB"/>
+        </w:rPr>
+      </w:pPr>
+      <w:r>
+        <w:rPr>
+          <w:b/>
+          <w:lang w:val="en-GB"/>
+        </w:rPr>
+        <w:t xml:space="preserve">Figure 3.3: </w:t>
+      </w:r>
+      <w:r>
+        <w:rPr>
+          <w:lang w:val="en-GB"/>
+        </w:rPr>
+        <w:t>The Pool Math app's primary chemical calculator interface, highlighting its clean, focused design for efficient water chemistry management.</w:t>
+      </w:r>
+    </w:p>
+    <w:p>
+      <w:pPr>
+        <w:rPr>
+          <w:lang w:val="en-GB"/>
+        </w:rPr>
+      </w:pPr>
+    </w:p>
+    <w:p>
+      <w:pPr>
+        <w:rPr>
+          <w:rFonts w:cstheme="minorHAnsi"/>
+        </w:rPr>
+      </w:pPr>
+      <w:r>
+        <w:rPr>
+          <w:b/>
+          <w:lang w:val="en-GB"/>
+        </w:rPr>
+        <w:t xml:space="preserve">Figure </w:t>
+      </w:r>
+      <w:r>
+        <w:rPr>
+          <w:b/>
+          <w:lang w:val="en-GB"/>
+        </w:rPr>
+        <w:t>4</w:t>
+      </w:r>
+      <w:r>
+        <w:rPr>
+          <w:b/>
+          <w:lang w:val="en-GB"/>
+        </w:rPr>
+        <w:t>.</w:t>
+      </w:r>
+      <w:r>
+        <w:rPr>
+          <w:b/>
+          <w:lang w:val="en-GB"/>
+        </w:rPr>
+        <w:t>1</w:t>
+      </w:r>
+      <w:r>
+        <w:rPr>
+          <w:lang w:val="en-GB"/>
+        </w:rPr>
+        <w:t xml:space="preserve">: </w:t>
+      </w:r>
+      <w:r>
+        <w:rPr>
+          <w:rFonts w:cstheme="minorHAnsi"/>
+        </w:rPr>
+        <w:t>The ZenHub timeline feature showing the planned workflow with task durations and dependencies</w:t>
+      </w:r>
+      <w:r>
+        <w:rPr>
+          <w:rFonts w:cstheme="minorHAnsi"/>
+        </w:rPr>
+        <w:t>.</w:t>
+      </w:r>
+    </w:p>
+    <w:p>
+      <w:pPr>
+        <w:rPr>
+          <w:lang w:val="en-GB"/>
+        </w:rPr>
+      </w:pPr>
+      <w:r>
+        <w:rPr>
+          <w:b/>
+          <w:lang w:val="en-GB"/>
+        </w:rPr>
+        <w:t xml:space="preserve">Figure </w:t>
+      </w:r>
+      <w:r>
+        <w:rPr>
+          <w:b/>
+          <w:lang w:val="en-GB"/>
+        </w:rPr>
+        <w:t>4</w:t>
+      </w:r>
+      <w:r>
+        <w:rPr>
+          <w:b/>
+          <w:lang w:val="en-GB"/>
+        </w:rPr>
+        <w:t>.</w:t>
+      </w:r>
+      <w:r>
+        <w:rPr>
+          <w:b/>
+          <w:lang w:val="en-GB"/>
+        </w:rPr>
+        <w:t>2</w:t>
+      </w:r>
+      <w:r>
+        <w:rPr>
+          <w:lang w:val="en-GB"/>
+        </w:rPr>
+        <w:t xml:space="preserve">: </w:t>
+      </w:r>
+      <w:r>
+        <w:rPr>
+          <w:lang w:val="en-GB"/>
+        </w:rPr>
+        <w:t>This ZenHub board provides a visual overview of task assignments and progress for each team member within a given sprint.</w:t>
+      </w:r>
+    </w:p>
+    <w:p>
+      <w:pPr>
+        <w:rPr>
+          <w:lang w:val="en-GB"/>
+        </w:rPr>
+      </w:pPr>
+    </w:p>
+    <w:p>
+      <w:pPr>
+        <w:rPr>
+          <w:lang w:val="en-GB"/>
+        </w:rPr>
+      </w:pPr>
+    </w:p>
+    <w:p>
+      <w:pPr>
+        <w:pStyle w:val="subtitle"/>
+      </w:pPr>
+    </w:p>
+    <w:p>
+      <w:pPr>
+        <w:pStyle w:val="subtitle"/>
+      </w:pPr>
+    </w:p>
+    <w:p>
+      <w:pPr>
+        <w:pStyle w:val="subtitle"/>
+      </w:pPr>
+    </w:p>
+    <w:p>
+      <w:pPr>
+        <w:pStyle w:val="subtitle"/>
+      </w:pPr>
+    </w:p>
+    <w:p>
+      <w:pPr>
+        <w:pStyle w:val="subtitle"/>
+      </w:pPr>
+    </w:p>
+    <w:p>
+      <w:pPr>
+        <w:pStyle w:val="subtitle"/>
+      </w:pPr>
+    </w:p>
+    <w:p>
+      <w:pPr>
+        <w:pStyle w:val="subtitle"/>
+      </w:pPr>
+    </w:p>
+    <w:p>
+      <w:pPr>
+        <w:rPr>
+          <w:b/>
+          <w:sz w:val="28"/>
+          <w:szCs w:val="28"/>
+          <w:lang w:val="en-GB"/>
+        </w:rPr>
+      </w:pPr>
+    </w:p>
+    <w:p>
+      <w:pPr>
+        <w:pStyle w:val="subtitle"/>
+      </w:pPr>
+      <w:proofErr w:type="gramStart"/>
+      <w:r>
+        <w:t>1.</w:t>
+      </w:r>
+      <w:r>
+        <w:t>8</w:t>
       </w:r>
       <w:r>
         <w:t xml:space="preserve">  References</w:t>
@@ -9085,7 +8871,6 @@
         <w:rPr>
           <w:highlight w:val="yellow"/>
         </w:rPr>
-        <w:lastRenderedPageBreak/>
         <w:t xml:space="preserve">South African Government. (n.d.). </w:t>
       </w:r>
       <w:r>
@@ -9180,6 +8965,7 @@
         <w:rPr>
           <w:highlight w:val="yellow"/>
         </w:rPr>
+        <w:lastRenderedPageBreak/>
         <w:t xml:space="preserve">World Bank Climate Change Knowledge Portal. (n.d.). </w:t>
       </w:r>
       <w:r>
@@ -9650,6 +9436,208 @@
     </w:lvl>
   </w:abstractNum>
   <w:abstractNum w:abstractNumId="1" w15:restartNumberingAfterBreak="0">
+    <w:nsid w:val="03E054D2"/>
+    <w:multiLevelType w:val="hybridMultilevel"/>
+    <w:tmpl w:val="43940396"/>
+    <w:lvl w:ilvl="0" w:tplc="1C09000F">
+      <w:start w:val="1"/>
+      <w:numFmt w:val="decimal"/>
+      <w:lvlText w:val="%1."/>
+      <w:lvlJc w:val="left"/>
+      <w:pPr>
+        <w:ind w:left="720" w:hanging="360"/>
+      </w:pPr>
+      <w:rPr>
+        <w:rFonts w:hint="default"/>
+      </w:rPr>
+    </w:lvl>
+    <w:lvl w:ilvl="1" w:tplc="1C090019" w:tentative="1">
+      <w:start w:val="1"/>
+      <w:numFmt w:val="lowerLetter"/>
+      <w:lvlText w:val="%2."/>
+      <w:lvlJc w:val="left"/>
+      <w:pPr>
+        <w:ind w:left="1440" w:hanging="360"/>
+      </w:pPr>
+    </w:lvl>
+    <w:lvl w:ilvl="2" w:tplc="1C09001B" w:tentative="1">
+      <w:start w:val="1"/>
+      <w:numFmt w:val="lowerRoman"/>
+      <w:lvlText w:val="%3."/>
+      <w:lvlJc w:val="right"/>
+      <w:pPr>
+        <w:ind w:left="2160" w:hanging="180"/>
+      </w:pPr>
+    </w:lvl>
+    <w:lvl w:ilvl="3" w:tplc="1C09000F" w:tentative="1">
+      <w:start w:val="1"/>
+      <w:numFmt w:val="decimal"/>
+      <w:lvlText w:val="%4."/>
+      <w:lvlJc w:val="left"/>
+      <w:pPr>
+        <w:ind w:left="2880" w:hanging="360"/>
+      </w:pPr>
+    </w:lvl>
+    <w:lvl w:ilvl="4" w:tplc="1C090019" w:tentative="1">
+      <w:start w:val="1"/>
+      <w:numFmt w:val="lowerLetter"/>
+      <w:lvlText w:val="%5."/>
+      <w:lvlJc w:val="left"/>
+      <w:pPr>
+        <w:ind w:left="3600" w:hanging="360"/>
+      </w:pPr>
+    </w:lvl>
+    <w:lvl w:ilvl="5" w:tplc="1C09001B" w:tentative="1">
+      <w:start w:val="1"/>
+      <w:numFmt w:val="lowerRoman"/>
+      <w:lvlText w:val="%6."/>
+      <w:lvlJc w:val="right"/>
+      <w:pPr>
+        <w:ind w:left="4320" w:hanging="180"/>
+      </w:pPr>
+    </w:lvl>
+    <w:lvl w:ilvl="6" w:tplc="1C09000F" w:tentative="1">
+      <w:start w:val="1"/>
+      <w:numFmt w:val="decimal"/>
+      <w:lvlText w:val="%7."/>
+      <w:lvlJc w:val="left"/>
+      <w:pPr>
+        <w:ind w:left="5040" w:hanging="360"/>
+      </w:pPr>
+    </w:lvl>
+    <w:lvl w:ilvl="7" w:tplc="1C090019" w:tentative="1">
+      <w:start w:val="1"/>
+      <w:numFmt w:val="lowerLetter"/>
+      <w:lvlText w:val="%8."/>
+      <w:lvlJc w:val="left"/>
+      <w:pPr>
+        <w:ind w:left="5760" w:hanging="360"/>
+      </w:pPr>
+    </w:lvl>
+    <w:lvl w:ilvl="8" w:tplc="1C09001B" w:tentative="1">
+      <w:start w:val="1"/>
+      <w:numFmt w:val="lowerRoman"/>
+      <w:lvlText w:val="%9."/>
+      <w:lvlJc w:val="right"/>
+      <w:pPr>
+        <w:ind w:left="6480" w:hanging="180"/>
+      </w:pPr>
+    </w:lvl>
+  </w:abstractNum>
+  <w:abstractNum w:abstractNumId="2" w15:restartNumberingAfterBreak="0">
+    <w:nsid w:val="0C235B61"/>
+    <w:multiLevelType w:val="hybridMultilevel"/>
+    <w:tmpl w:val="A41AF246"/>
+    <w:lvl w:ilvl="0" w:tplc="1C090001">
+      <w:start w:val="1"/>
+      <w:numFmt w:val="bullet"/>
+      <w:lvlText w:val=""/>
+      <w:lvlJc w:val="left"/>
+      <w:pPr>
+        <w:ind w:left="360" w:hanging="360"/>
+      </w:pPr>
+      <w:rPr>
+        <w:rFonts w:ascii="Symbol" w:hAnsi="Symbol" w:hint="default"/>
+      </w:rPr>
+    </w:lvl>
+    <w:lvl w:ilvl="1" w:tplc="1C090003" w:tentative="1">
+      <w:start w:val="1"/>
+      <w:numFmt w:val="bullet"/>
+      <w:lvlText w:val="o"/>
+      <w:lvlJc w:val="left"/>
+      <w:pPr>
+        <w:ind w:left="1080" w:hanging="360"/>
+      </w:pPr>
+      <w:rPr>
+        <w:rFonts w:ascii="Courier New" w:hAnsi="Courier New" w:cs="Courier New" w:hint="default"/>
+      </w:rPr>
+    </w:lvl>
+    <w:lvl w:ilvl="2" w:tplc="1C090005" w:tentative="1">
+      <w:start w:val="1"/>
+      <w:numFmt w:val="bullet"/>
+      <w:lvlText w:val=""/>
+      <w:lvlJc w:val="left"/>
+      <w:pPr>
+        <w:ind w:left="1800" w:hanging="360"/>
+      </w:pPr>
+      <w:rPr>
+        <w:rFonts w:ascii="Wingdings" w:hAnsi="Wingdings" w:hint="default"/>
+      </w:rPr>
+    </w:lvl>
+    <w:lvl w:ilvl="3" w:tplc="1C090001" w:tentative="1">
+      <w:start w:val="1"/>
+      <w:numFmt w:val="bullet"/>
+      <w:lvlText w:val=""/>
+      <w:lvlJc w:val="left"/>
+      <w:pPr>
+        <w:ind w:left="2520" w:hanging="360"/>
+      </w:pPr>
+      <w:rPr>
+        <w:rFonts w:ascii="Symbol" w:hAnsi="Symbol" w:hint="default"/>
+      </w:rPr>
+    </w:lvl>
+    <w:lvl w:ilvl="4" w:tplc="1C090003" w:tentative="1">
+      <w:start w:val="1"/>
+      <w:numFmt w:val="bullet"/>
+      <w:lvlText w:val="o"/>
+      <w:lvlJc w:val="left"/>
+      <w:pPr>
+        <w:ind w:left="3240" w:hanging="360"/>
+      </w:pPr>
+      <w:rPr>
+        <w:rFonts w:ascii="Courier New" w:hAnsi="Courier New" w:cs="Courier New" w:hint="default"/>
+      </w:rPr>
+    </w:lvl>
+    <w:lvl w:ilvl="5" w:tplc="1C090005" w:tentative="1">
+      <w:start w:val="1"/>
+      <w:numFmt w:val="bullet"/>
+      <w:lvlText w:val=""/>
+      <w:lvlJc w:val="left"/>
+      <w:pPr>
+        <w:ind w:left="3960" w:hanging="360"/>
+      </w:pPr>
+      <w:rPr>
+        <w:rFonts w:ascii="Wingdings" w:hAnsi="Wingdings" w:hint="default"/>
+      </w:rPr>
+    </w:lvl>
+    <w:lvl w:ilvl="6" w:tplc="1C090001" w:tentative="1">
+      <w:start w:val="1"/>
+      <w:numFmt w:val="bullet"/>
+      <w:lvlText w:val=""/>
+      <w:lvlJc w:val="left"/>
+      <w:pPr>
+        <w:ind w:left="4680" w:hanging="360"/>
+      </w:pPr>
+      <w:rPr>
+        <w:rFonts w:ascii="Symbol" w:hAnsi="Symbol" w:hint="default"/>
+      </w:rPr>
+    </w:lvl>
+    <w:lvl w:ilvl="7" w:tplc="1C090003" w:tentative="1">
+      <w:start w:val="1"/>
+      <w:numFmt w:val="bullet"/>
+      <w:lvlText w:val="o"/>
+      <w:lvlJc w:val="left"/>
+      <w:pPr>
+        <w:ind w:left="5400" w:hanging="360"/>
+      </w:pPr>
+      <w:rPr>
+        <w:rFonts w:ascii="Courier New" w:hAnsi="Courier New" w:cs="Courier New" w:hint="default"/>
+      </w:rPr>
+    </w:lvl>
+    <w:lvl w:ilvl="8" w:tplc="1C090005" w:tentative="1">
+      <w:start w:val="1"/>
+      <w:numFmt w:val="bullet"/>
+      <w:lvlText w:val=""/>
+      <w:lvlJc w:val="left"/>
+      <w:pPr>
+        <w:ind w:left="6120" w:hanging="360"/>
+      </w:pPr>
+      <w:rPr>
+        <w:rFonts w:ascii="Wingdings" w:hAnsi="Wingdings" w:hint="default"/>
+      </w:rPr>
+    </w:lvl>
+  </w:abstractNum>
+  <w:abstractNum w:abstractNumId="3" w15:restartNumberingAfterBreak="0">
     <w:nsid w:val="0D093E9A"/>
     <w:multiLevelType w:val="hybridMultilevel"/>
     <w:tmpl w:val="BB90175C"/>
@@ -9762,7 +9750,7 @@
       </w:rPr>
     </w:lvl>
   </w:abstractNum>
-  <w:abstractNum w:abstractNumId="2" w15:restartNumberingAfterBreak="0">
+  <w:abstractNum w:abstractNumId="4" w15:restartNumberingAfterBreak="0">
     <w:nsid w:val="0F277398"/>
     <w:multiLevelType w:val="hybridMultilevel"/>
     <w:tmpl w:val="906C0FBE"/>
@@ -9851,7 +9839,7 @@
       </w:pPr>
     </w:lvl>
   </w:abstractNum>
-  <w:abstractNum w:abstractNumId="3" w15:restartNumberingAfterBreak="0">
+  <w:abstractNum w:abstractNumId="5" w15:restartNumberingAfterBreak="0">
     <w:nsid w:val="123A734F"/>
     <w:multiLevelType w:val="hybridMultilevel"/>
     <w:tmpl w:val="E01077B4"/>
@@ -9964,7 +9952,7 @@
       </w:rPr>
     </w:lvl>
   </w:abstractNum>
-  <w:abstractNum w:abstractNumId="4" w15:restartNumberingAfterBreak="0">
+  <w:abstractNum w:abstractNumId="6" w15:restartNumberingAfterBreak="0">
     <w:nsid w:val="1C040A1E"/>
     <w:multiLevelType w:val="hybridMultilevel"/>
     <w:tmpl w:val="9C3AFDFE"/>
@@ -10076,7 +10064,346 @@
       </w:rPr>
     </w:lvl>
   </w:abstractNum>
-  <w:abstractNum w:abstractNumId="5" w15:restartNumberingAfterBreak="0">
+  <w:abstractNum w:abstractNumId="7" w15:restartNumberingAfterBreak="0">
+    <w:nsid w:val="1C37311E"/>
+    <w:multiLevelType w:val="hybridMultilevel"/>
+    <w:tmpl w:val="E0768C34"/>
+    <w:lvl w:ilvl="0" w:tplc="1C090001">
+      <w:start w:val="1"/>
+      <w:numFmt w:val="bullet"/>
+      <w:lvlText w:val=""/>
+      <w:lvlJc w:val="left"/>
+      <w:pPr>
+        <w:ind w:left="360" w:hanging="360"/>
+      </w:pPr>
+      <w:rPr>
+        <w:rFonts w:ascii="Symbol" w:hAnsi="Symbol" w:hint="default"/>
+      </w:rPr>
+    </w:lvl>
+    <w:lvl w:ilvl="1" w:tplc="1C090003" w:tentative="1">
+      <w:start w:val="1"/>
+      <w:numFmt w:val="bullet"/>
+      <w:lvlText w:val="o"/>
+      <w:lvlJc w:val="left"/>
+      <w:pPr>
+        <w:ind w:left="1080" w:hanging="360"/>
+      </w:pPr>
+      <w:rPr>
+        <w:rFonts w:ascii="Courier New" w:hAnsi="Courier New" w:cs="Courier New" w:hint="default"/>
+      </w:rPr>
+    </w:lvl>
+    <w:lvl w:ilvl="2" w:tplc="1C090005" w:tentative="1">
+      <w:start w:val="1"/>
+      <w:numFmt w:val="bullet"/>
+      <w:lvlText w:val=""/>
+      <w:lvlJc w:val="left"/>
+      <w:pPr>
+        <w:ind w:left="1800" w:hanging="360"/>
+      </w:pPr>
+      <w:rPr>
+        <w:rFonts w:ascii="Wingdings" w:hAnsi="Wingdings" w:hint="default"/>
+      </w:rPr>
+    </w:lvl>
+    <w:lvl w:ilvl="3" w:tplc="1C090001" w:tentative="1">
+      <w:start w:val="1"/>
+      <w:numFmt w:val="bullet"/>
+      <w:lvlText w:val=""/>
+      <w:lvlJc w:val="left"/>
+      <w:pPr>
+        <w:ind w:left="2520" w:hanging="360"/>
+      </w:pPr>
+      <w:rPr>
+        <w:rFonts w:ascii="Symbol" w:hAnsi="Symbol" w:hint="default"/>
+      </w:rPr>
+    </w:lvl>
+    <w:lvl w:ilvl="4" w:tplc="1C090003" w:tentative="1">
+      <w:start w:val="1"/>
+      <w:numFmt w:val="bullet"/>
+      <w:lvlText w:val="o"/>
+      <w:lvlJc w:val="left"/>
+      <w:pPr>
+        <w:ind w:left="3240" w:hanging="360"/>
+      </w:pPr>
+      <w:rPr>
+        <w:rFonts w:ascii="Courier New" w:hAnsi="Courier New" w:cs="Courier New" w:hint="default"/>
+      </w:rPr>
+    </w:lvl>
+    <w:lvl w:ilvl="5" w:tplc="1C090005" w:tentative="1">
+      <w:start w:val="1"/>
+      <w:numFmt w:val="bullet"/>
+      <w:lvlText w:val=""/>
+      <w:lvlJc w:val="left"/>
+      <w:pPr>
+        <w:ind w:left="3960" w:hanging="360"/>
+      </w:pPr>
+      <w:rPr>
+        <w:rFonts w:ascii="Wingdings" w:hAnsi="Wingdings" w:hint="default"/>
+      </w:rPr>
+    </w:lvl>
+    <w:lvl w:ilvl="6" w:tplc="1C090001" w:tentative="1">
+      <w:start w:val="1"/>
+      <w:numFmt w:val="bullet"/>
+      <w:lvlText w:val=""/>
+      <w:lvlJc w:val="left"/>
+      <w:pPr>
+        <w:ind w:left="4680" w:hanging="360"/>
+      </w:pPr>
+      <w:rPr>
+        <w:rFonts w:ascii="Symbol" w:hAnsi="Symbol" w:hint="default"/>
+      </w:rPr>
+    </w:lvl>
+    <w:lvl w:ilvl="7" w:tplc="1C090003" w:tentative="1">
+      <w:start w:val="1"/>
+      <w:numFmt w:val="bullet"/>
+      <w:lvlText w:val="o"/>
+      <w:lvlJc w:val="left"/>
+      <w:pPr>
+        <w:ind w:left="5400" w:hanging="360"/>
+      </w:pPr>
+      <w:rPr>
+        <w:rFonts w:ascii="Courier New" w:hAnsi="Courier New" w:cs="Courier New" w:hint="default"/>
+      </w:rPr>
+    </w:lvl>
+    <w:lvl w:ilvl="8" w:tplc="1C090005" w:tentative="1">
+      <w:start w:val="1"/>
+      <w:numFmt w:val="bullet"/>
+      <w:lvlText w:val=""/>
+      <w:lvlJc w:val="left"/>
+      <w:pPr>
+        <w:ind w:left="6120" w:hanging="360"/>
+      </w:pPr>
+      <w:rPr>
+        <w:rFonts w:ascii="Wingdings" w:hAnsi="Wingdings" w:hint="default"/>
+      </w:rPr>
+    </w:lvl>
+  </w:abstractNum>
+  <w:abstractNum w:abstractNumId="8" w15:restartNumberingAfterBreak="0">
+    <w:nsid w:val="22FE1085"/>
+    <w:multiLevelType w:val="hybridMultilevel"/>
+    <w:tmpl w:val="F0F4610A"/>
+    <w:lvl w:ilvl="0" w:tplc="1C09000B">
+      <w:start w:val="1"/>
+      <w:numFmt w:val="bullet"/>
+      <w:lvlText w:val=""/>
+      <w:lvlJc w:val="left"/>
+      <w:pPr>
+        <w:ind w:left="720" w:hanging="360"/>
+      </w:pPr>
+      <w:rPr>
+        <w:rFonts w:ascii="Wingdings" w:hAnsi="Wingdings" w:hint="default"/>
+      </w:rPr>
+    </w:lvl>
+    <w:lvl w:ilvl="1" w:tplc="1C090003" w:tentative="1">
+      <w:start w:val="1"/>
+      <w:numFmt w:val="bullet"/>
+      <w:lvlText w:val="o"/>
+      <w:lvlJc w:val="left"/>
+      <w:pPr>
+        <w:ind w:left="1440" w:hanging="360"/>
+      </w:pPr>
+      <w:rPr>
+        <w:rFonts w:ascii="Courier New" w:hAnsi="Courier New" w:cs="Courier New" w:hint="default"/>
+      </w:rPr>
+    </w:lvl>
+    <w:lvl w:ilvl="2" w:tplc="1C090005" w:tentative="1">
+      <w:start w:val="1"/>
+      <w:numFmt w:val="bullet"/>
+      <w:lvlText w:val=""/>
+      <w:lvlJc w:val="left"/>
+      <w:pPr>
+        <w:ind w:left="2160" w:hanging="360"/>
+      </w:pPr>
+      <w:rPr>
+        <w:rFonts w:ascii="Wingdings" w:hAnsi="Wingdings" w:hint="default"/>
+      </w:rPr>
+    </w:lvl>
+    <w:lvl w:ilvl="3" w:tplc="1C090001" w:tentative="1">
+      <w:start w:val="1"/>
+      <w:numFmt w:val="bullet"/>
+      <w:lvlText w:val=""/>
+      <w:lvlJc w:val="left"/>
+      <w:pPr>
+        <w:ind w:left="2880" w:hanging="360"/>
+      </w:pPr>
+      <w:rPr>
+        <w:rFonts w:ascii="Symbol" w:hAnsi="Symbol" w:hint="default"/>
+      </w:rPr>
+    </w:lvl>
+    <w:lvl w:ilvl="4" w:tplc="1C090003" w:tentative="1">
+      <w:start w:val="1"/>
+      <w:numFmt w:val="bullet"/>
+      <w:lvlText w:val="o"/>
+      <w:lvlJc w:val="left"/>
+      <w:pPr>
+        <w:ind w:left="3600" w:hanging="360"/>
+      </w:pPr>
+      <w:rPr>
+        <w:rFonts w:ascii="Courier New" w:hAnsi="Courier New" w:cs="Courier New" w:hint="default"/>
+      </w:rPr>
+    </w:lvl>
+    <w:lvl w:ilvl="5" w:tplc="1C090005" w:tentative="1">
+      <w:start w:val="1"/>
+      <w:numFmt w:val="bullet"/>
+      <w:lvlText w:val=""/>
+      <w:lvlJc w:val="left"/>
+      <w:pPr>
+        <w:ind w:left="4320" w:hanging="360"/>
+      </w:pPr>
+      <w:rPr>
+        <w:rFonts w:ascii="Wingdings" w:hAnsi="Wingdings" w:hint="default"/>
+      </w:rPr>
+    </w:lvl>
+    <w:lvl w:ilvl="6" w:tplc="1C090001" w:tentative="1">
+      <w:start w:val="1"/>
+      <w:numFmt w:val="bullet"/>
+      <w:lvlText w:val=""/>
+      <w:lvlJc w:val="left"/>
+      <w:pPr>
+        <w:ind w:left="5040" w:hanging="360"/>
+      </w:pPr>
+      <w:rPr>
+        <w:rFonts w:ascii="Symbol" w:hAnsi="Symbol" w:hint="default"/>
+      </w:rPr>
+    </w:lvl>
+    <w:lvl w:ilvl="7" w:tplc="1C090003" w:tentative="1">
+      <w:start w:val="1"/>
+      <w:numFmt w:val="bullet"/>
+      <w:lvlText w:val="o"/>
+      <w:lvlJc w:val="left"/>
+      <w:pPr>
+        <w:ind w:left="5760" w:hanging="360"/>
+      </w:pPr>
+      <w:rPr>
+        <w:rFonts w:ascii="Courier New" w:hAnsi="Courier New" w:cs="Courier New" w:hint="default"/>
+      </w:rPr>
+    </w:lvl>
+    <w:lvl w:ilvl="8" w:tplc="1C090005" w:tentative="1">
+      <w:start w:val="1"/>
+      <w:numFmt w:val="bullet"/>
+      <w:lvlText w:val=""/>
+      <w:lvlJc w:val="left"/>
+      <w:pPr>
+        <w:ind w:left="6480" w:hanging="360"/>
+      </w:pPr>
+      <w:rPr>
+        <w:rFonts w:ascii="Wingdings" w:hAnsi="Wingdings" w:hint="default"/>
+      </w:rPr>
+    </w:lvl>
+  </w:abstractNum>
+  <w:abstractNum w:abstractNumId="9" w15:restartNumberingAfterBreak="0">
+    <w:nsid w:val="283C51AC"/>
+    <w:multiLevelType w:val="hybridMultilevel"/>
+    <w:tmpl w:val="E376C0C2"/>
+    <w:lvl w:ilvl="0" w:tplc="1C090001">
+      <w:start w:val="1"/>
+      <w:numFmt w:val="bullet"/>
+      <w:lvlText w:val=""/>
+      <w:lvlJc w:val="left"/>
+      <w:pPr>
+        <w:ind w:left="360" w:hanging="360"/>
+      </w:pPr>
+      <w:rPr>
+        <w:rFonts w:ascii="Symbol" w:hAnsi="Symbol" w:hint="default"/>
+      </w:rPr>
+    </w:lvl>
+    <w:lvl w:ilvl="1" w:tplc="1C090003" w:tentative="1">
+      <w:start w:val="1"/>
+      <w:numFmt w:val="bullet"/>
+      <w:lvlText w:val="o"/>
+      <w:lvlJc w:val="left"/>
+      <w:pPr>
+        <w:ind w:left="1080" w:hanging="360"/>
+      </w:pPr>
+      <w:rPr>
+        <w:rFonts w:ascii="Courier New" w:hAnsi="Courier New" w:cs="Courier New" w:hint="default"/>
+      </w:rPr>
+    </w:lvl>
+    <w:lvl w:ilvl="2" w:tplc="1C090005" w:tentative="1">
+      <w:start w:val="1"/>
+      <w:numFmt w:val="bullet"/>
+      <w:lvlText w:val=""/>
+      <w:lvlJc w:val="left"/>
+      <w:pPr>
+        <w:ind w:left="1800" w:hanging="360"/>
+      </w:pPr>
+      <w:rPr>
+        <w:rFonts w:ascii="Wingdings" w:hAnsi="Wingdings" w:hint="default"/>
+      </w:rPr>
+    </w:lvl>
+    <w:lvl w:ilvl="3" w:tplc="1C090001" w:tentative="1">
+      <w:start w:val="1"/>
+      <w:numFmt w:val="bullet"/>
+      <w:lvlText w:val=""/>
+      <w:lvlJc w:val="left"/>
+      <w:pPr>
+        <w:ind w:left="2520" w:hanging="360"/>
+      </w:pPr>
+      <w:rPr>
+        <w:rFonts w:ascii="Symbol" w:hAnsi="Symbol" w:hint="default"/>
+      </w:rPr>
+    </w:lvl>
+    <w:lvl w:ilvl="4" w:tplc="1C090003" w:tentative="1">
+      <w:start w:val="1"/>
+      <w:numFmt w:val="bullet"/>
+      <w:lvlText w:val="o"/>
+      <w:lvlJc w:val="left"/>
+      <w:pPr>
+        <w:ind w:left="3240" w:hanging="360"/>
+      </w:pPr>
+      <w:rPr>
+        <w:rFonts w:ascii="Courier New" w:hAnsi="Courier New" w:cs="Courier New" w:hint="default"/>
+      </w:rPr>
+    </w:lvl>
+    <w:lvl w:ilvl="5" w:tplc="1C090005" w:tentative="1">
+      <w:start w:val="1"/>
+      <w:numFmt w:val="bullet"/>
+      <w:lvlText w:val=""/>
+      <w:lvlJc w:val="left"/>
+      <w:pPr>
+        <w:ind w:left="3960" w:hanging="360"/>
+      </w:pPr>
+      <w:rPr>
+        <w:rFonts w:ascii="Wingdings" w:hAnsi="Wingdings" w:hint="default"/>
+      </w:rPr>
+    </w:lvl>
+    <w:lvl w:ilvl="6" w:tplc="1C090001" w:tentative="1">
+      <w:start w:val="1"/>
+      <w:numFmt w:val="bullet"/>
+      <w:lvlText w:val=""/>
+      <w:lvlJc w:val="left"/>
+      <w:pPr>
+        <w:ind w:left="4680" w:hanging="360"/>
+      </w:pPr>
+      <w:rPr>
+        <w:rFonts w:ascii="Symbol" w:hAnsi="Symbol" w:hint="default"/>
+      </w:rPr>
+    </w:lvl>
+    <w:lvl w:ilvl="7" w:tplc="1C090003" w:tentative="1">
+      <w:start w:val="1"/>
+      <w:numFmt w:val="bullet"/>
+      <w:lvlText w:val="o"/>
+      <w:lvlJc w:val="left"/>
+      <w:pPr>
+        <w:ind w:left="5400" w:hanging="360"/>
+      </w:pPr>
+      <w:rPr>
+        <w:rFonts w:ascii="Courier New" w:hAnsi="Courier New" w:cs="Courier New" w:hint="default"/>
+      </w:rPr>
+    </w:lvl>
+    <w:lvl w:ilvl="8" w:tplc="1C090005" w:tentative="1">
+      <w:start w:val="1"/>
+      <w:numFmt w:val="bullet"/>
+      <w:lvlText w:val=""/>
+      <w:lvlJc w:val="left"/>
+      <w:pPr>
+        <w:ind w:left="6120" w:hanging="360"/>
+      </w:pPr>
+      <w:rPr>
+        <w:rFonts w:ascii="Wingdings" w:hAnsi="Wingdings" w:hint="default"/>
+      </w:rPr>
+    </w:lvl>
+  </w:abstractNum>
+  <w:abstractNum w:abstractNumId="10" w15:restartNumberingAfterBreak="0">
     <w:nsid w:val="2FC00638"/>
     <w:multiLevelType w:val="hybridMultilevel"/>
     <w:tmpl w:val="9B5EEF08"/>
@@ -10188,7 +10515,7 @@
       </w:rPr>
     </w:lvl>
   </w:abstractNum>
-  <w:abstractNum w:abstractNumId="6" w15:restartNumberingAfterBreak="0">
+  <w:abstractNum w:abstractNumId="11" w15:restartNumberingAfterBreak="0">
     <w:nsid w:val="3A5C2AAE"/>
     <w:multiLevelType w:val="hybridMultilevel"/>
     <w:tmpl w:val="23143DEE"/>
@@ -10301,7 +10628,572 @@
       </w:rPr>
     </w:lvl>
   </w:abstractNum>
-  <w:abstractNum w:abstractNumId="7" w15:restartNumberingAfterBreak="0">
+  <w:abstractNum w:abstractNumId="12" w15:restartNumberingAfterBreak="0">
+    <w:nsid w:val="3B6A040A"/>
+    <w:multiLevelType w:val="hybridMultilevel"/>
+    <w:tmpl w:val="37CAD16E"/>
+    <w:lvl w:ilvl="0" w:tplc="1C090001">
+      <w:start w:val="1"/>
+      <w:numFmt w:val="bullet"/>
+      <w:lvlText w:val=""/>
+      <w:lvlJc w:val="left"/>
+      <w:pPr>
+        <w:ind w:left="360" w:hanging="360"/>
+      </w:pPr>
+      <w:rPr>
+        <w:rFonts w:ascii="Symbol" w:hAnsi="Symbol" w:hint="default"/>
+      </w:rPr>
+    </w:lvl>
+    <w:lvl w:ilvl="1" w:tplc="1C090003" w:tentative="1">
+      <w:start w:val="1"/>
+      <w:numFmt w:val="bullet"/>
+      <w:lvlText w:val="o"/>
+      <w:lvlJc w:val="left"/>
+      <w:pPr>
+        <w:ind w:left="1080" w:hanging="360"/>
+      </w:pPr>
+      <w:rPr>
+        <w:rFonts w:ascii="Courier New" w:hAnsi="Courier New" w:cs="Courier New" w:hint="default"/>
+      </w:rPr>
+    </w:lvl>
+    <w:lvl w:ilvl="2" w:tplc="1C090005" w:tentative="1">
+      <w:start w:val="1"/>
+      <w:numFmt w:val="bullet"/>
+      <w:lvlText w:val=""/>
+      <w:lvlJc w:val="left"/>
+      <w:pPr>
+        <w:ind w:left="1800" w:hanging="360"/>
+      </w:pPr>
+      <w:rPr>
+        <w:rFonts w:ascii="Wingdings" w:hAnsi="Wingdings" w:hint="default"/>
+      </w:rPr>
+    </w:lvl>
+    <w:lvl w:ilvl="3" w:tplc="1C090001" w:tentative="1">
+      <w:start w:val="1"/>
+      <w:numFmt w:val="bullet"/>
+      <w:lvlText w:val=""/>
+      <w:lvlJc w:val="left"/>
+      <w:pPr>
+        <w:ind w:left="2520" w:hanging="360"/>
+      </w:pPr>
+      <w:rPr>
+        <w:rFonts w:ascii="Symbol" w:hAnsi="Symbol" w:hint="default"/>
+      </w:rPr>
+    </w:lvl>
+    <w:lvl w:ilvl="4" w:tplc="1C090003" w:tentative="1">
+      <w:start w:val="1"/>
+      <w:numFmt w:val="bullet"/>
+      <w:lvlText w:val="o"/>
+      <w:lvlJc w:val="left"/>
+      <w:pPr>
+        <w:ind w:left="3240" w:hanging="360"/>
+      </w:pPr>
+      <w:rPr>
+        <w:rFonts w:ascii="Courier New" w:hAnsi="Courier New" w:cs="Courier New" w:hint="default"/>
+      </w:rPr>
+    </w:lvl>
+    <w:lvl w:ilvl="5" w:tplc="1C090005" w:tentative="1">
+      <w:start w:val="1"/>
+      <w:numFmt w:val="bullet"/>
+      <w:lvlText w:val=""/>
+      <w:lvlJc w:val="left"/>
+      <w:pPr>
+        <w:ind w:left="3960" w:hanging="360"/>
+      </w:pPr>
+      <w:rPr>
+        <w:rFonts w:ascii="Wingdings" w:hAnsi="Wingdings" w:hint="default"/>
+      </w:rPr>
+    </w:lvl>
+    <w:lvl w:ilvl="6" w:tplc="1C090001" w:tentative="1">
+      <w:start w:val="1"/>
+      <w:numFmt w:val="bullet"/>
+      <w:lvlText w:val=""/>
+      <w:lvlJc w:val="left"/>
+      <w:pPr>
+        <w:ind w:left="4680" w:hanging="360"/>
+      </w:pPr>
+      <w:rPr>
+        <w:rFonts w:ascii="Symbol" w:hAnsi="Symbol" w:hint="default"/>
+      </w:rPr>
+    </w:lvl>
+    <w:lvl w:ilvl="7" w:tplc="1C090003" w:tentative="1">
+      <w:start w:val="1"/>
+      <w:numFmt w:val="bullet"/>
+      <w:lvlText w:val="o"/>
+      <w:lvlJc w:val="left"/>
+      <w:pPr>
+        <w:ind w:left="5400" w:hanging="360"/>
+      </w:pPr>
+      <w:rPr>
+        <w:rFonts w:ascii="Courier New" w:hAnsi="Courier New" w:cs="Courier New" w:hint="default"/>
+      </w:rPr>
+    </w:lvl>
+    <w:lvl w:ilvl="8" w:tplc="1C090005" w:tentative="1">
+      <w:start w:val="1"/>
+      <w:numFmt w:val="bullet"/>
+      <w:lvlText w:val=""/>
+      <w:lvlJc w:val="left"/>
+      <w:pPr>
+        <w:ind w:left="6120" w:hanging="360"/>
+      </w:pPr>
+      <w:rPr>
+        <w:rFonts w:ascii="Wingdings" w:hAnsi="Wingdings" w:hint="default"/>
+      </w:rPr>
+    </w:lvl>
+  </w:abstractNum>
+  <w:abstractNum w:abstractNumId="13" w15:restartNumberingAfterBreak="0">
+    <w:nsid w:val="3EB85C71"/>
+    <w:multiLevelType w:val="hybridMultilevel"/>
+    <w:tmpl w:val="812617CC"/>
+    <w:lvl w:ilvl="0" w:tplc="1C090001">
+      <w:start w:val="1"/>
+      <w:numFmt w:val="bullet"/>
+      <w:lvlText w:val=""/>
+      <w:lvlJc w:val="left"/>
+      <w:pPr>
+        <w:ind w:left="360" w:hanging="360"/>
+      </w:pPr>
+      <w:rPr>
+        <w:rFonts w:ascii="Symbol" w:hAnsi="Symbol" w:hint="default"/>
+      </w:rPr>
+    </w:lvl>
+    <w:lvl w:ilvl="1" w:tplc="1C090003" w:tentative="1">
+      <w:start w:val="1"/>
+      <w:numFmt w:val="bullet"/>
+      <w:lvlText w:val="o"/>
+      <w:lvlJc w:val="left"/>
+      <w:pPr>
+        <w:ind w:left="1080" w:hanging="360"/>
+      </w:pPr>
+      <w:rPr>
+        <w:rFonts w:ascii="Courier New" w:hAnsi="Courier New" w:cs="Courier New" w:hint="default"/>
+      </w:rPr>
+    </w:lvl>
+    <w:lvl w:ilvl="2" w:tplc="1C090005" w:tentative="1">
+      <w:start w:val="1"/>
+      <w:numFmt w:val="bullet"/>
+      <w:lvlText w:val=""/>
+      <w:lvlJc w:val="left"/>
+      <w:pPr>
+        <w:ind w:left="1800" w:hanging="360"/>
+      </w:pPr>
+      <w:rPr>
+        <w:rFonts w:ascii="Wingdings" w:hAnsi="Wingdings" w:hint="default"/>
+      </w:rPr>
+    </w:lvl>
+    <w:lvl w:ilvl="3" w:tplc="1C090001" w:tentative="1">
+      <w:start w:val="1"/>
+      <w:numFmt w:val="bullet"/>
+      <w:lvlText w:val=""/>
+      <w:lvlJc w:val="left"/>
+      <w:pPr>
+        <w:ind w:left="2520" w:hanging="360"/>
+      </w:pPr>
+      <w:rPr>
+        <w:rFonts w:ascii="Symbol" w:hAnsi="Symbol" w:hint="default"/>
+      </w:rPr>
+    </w:lvl>
+    <w:lvl w:ilvl="4" w:tplc="1C090003" w:tentative="1">
+      <w:start w:val="1"/>
+      <w:numFmt w:val="bullet"/>
+      <w:lvlText w:val="o"/>
+      <w:lvlJc w:val="left"/>
+      <w:pPr>
+        <w:ind w:left="3240" w:hanging="360"/>
+      </w:pPr>
+      <w:rPr>
+        <w:rFonts w:ascii="Courier New" w:hAnsi="Courier New" w:cs="Courier New" w:hint="default"/>
+      </w:rPr>
+    </w:lvl>
+    <w:lvl w:ilvl="5" w:tplc="1C090005" w:tentative="1">
+      <w:start w:val="1"/>
+      <w:numFmt w:val="bullet"/>
+      <w:lvlText w:val=""/>
+      <w:lvlJc w:val="left"/>
+      <w:pPr>
+        <w:ind w:left="3960" w:hanging="360"/>
+      </w:pPr>
+      <w:rPr>
+        <w:rFonts w:ascii="Wingdings" w:hAnsi="Wingdings" w:hint="default"/>
+      </w:rPr>
+    </w:lvl>
+    <w:lvl w:ilvl="6" w:tplc="1C090001" w:tentative="1">
+      <w:start w:val="1"/>
+      <w:numFmt w:val="bullet"/>
+      <w:lvlText w:val=""/>
+      <w:lvlJc w:val="left"/>
+      <w:pPr>
+        <w:ind w:left="4680" w:hanging="360"/>
+      </w:pPr>
+      <w:rPr>
+        <w:rFonts w:ascii="Symbol" w:hAnsi="Symbol" w:hint="default"/>
+      </w:rPr>
+    </w:lvl>
+    <w:lvl w:ilvl="7" w:tplc="1C090003" w:tentative="1">
+      <w:start w:val="1"/>
+      <w:numFmt w:val="bullet"/>
+      <w:lvlText w:val="o"/>
+      <w:lvlJc w:val="left"/>
+      <w:pPr>
+        <w:ind w:left="5400" w:hanging="360"/>
+      </w:pPr>
+      <w:rPr>
+        <w:rFonts w:ascii="Courier New" w:hAnsi="Courier New" w:cs="Courier New" w:hint="default"/>
+      </w:rPr>
+    </w:lvl>
+    <w:lvl w:ilvl="8" w:tplc="1C090005" w:tentative="1">
+      <w:start w:val="1"/>
+      <w:numFmt w:val="bullet"/>
+      <w:lvlText w:val=""/>
+      <w:lvlJc w:val="left"/>
+      <w:pPr>
+        <w:ind w:left="6120" w:hanging="360"/>
+      </w:pPr>
+      <w:rPr>
+        <w:rFonts w:ascii="Wingdings" w:hAnsi="Wingdings" w:hint="default"/>
+      </w:rPr>
+    </w:lvl>
+  </w:abstractNum>
+  <w:abstractNum w:abstractNumId="14" w15:restartNumberingAfterBreak="0">
+    <w:nsid w:val="4C88327F"/>
+    <w:multiLevelType w:val="hybridMultilevel"/>
+    <w:tmpl w:val="E702B330"/>
+    <w:lvl w:ilvl="0" w:tplc="1C090001">
+      <w:start w:val="1"/>
+      <w:numFmt w:val="bullet"/>
+      <w:lvlText w:val=""/>
+      <w:lvlJc w:val="left"/>
+      <w:pPr>
+        <w:ind w:left="360" w:hanging="360"/>
+      </w:pPr>
+      <w:rPr>
+        <w:rFonts w:ascii="Symbol" w:hAnsi="Symbol" w:hint="default"/>
+      </w:rPr>
+    </w:lvl>
+    <w:lvl w:ilvl="1" w:tplc="1C090003" w:tentative="1">
+      <w:start w:val="1"/>
+      <w:numFmt w:val="bullet"/>
+      <w:lvlText w:val="o"/>
+      <w:lvlJc w:val="left"/>
+      <w:pPr>
+        <w:ind w:left="1080" w:hanging="360"/>
+      </w:pPr>
+      <w:rPr>
+        <w:rFonts w:ascii="Courier New" w:hAnsi="Courier New" w:cs="Courier New" w:hint="default"/>
+      </w:rPr>
+    </w:lvl>
+    <w:lvl w:ilvl="2" w:tplc="1C090005" w:tentative="1">
+      <w:start w:val="1"/>
+      <w:numFmt w:val="bullet"/>
+      <w:lvlText w:val=""/>
+      <w:lvlJc w:val="left"/>
+      <w:pPr>
+        <w:ind w:left="1800" w:hanging="360"/>
+      </w:pPr>
+      <w:rPr>
+        <w:rFonts w:ascii="Wingdings" w:hAnsi="Wingdings" w:hint="default"/>
+      </w:rPr>
+    </w:lvl>
+    <w:lvl w:ilvl="3" w:tplc="1C090001" w:tentative="1">
+      <w:start w:val="1"/>
+      <w:numFmt w:val="bullet"/>
+      <w:lvlText w:val=""/>
+      <w:lvlJc w:val="left"/>
+      <w:pPr>
+        <w:ind w:left="2520" w:hanging="360"/>
+      </w:pPr>
+      <w:rPr>
+        <w:rFonts w:ascii="Symbol" w:hAnsi="Symbol" w:hint="default"/>
+      </w:rPr>
+    </w:lvl>
+    <w:lvl w:ilvl="4" w:tplc="1C090003" w:tentative="1">
+      <w:start w:val="1"/>
+      <w:numFmt w:val="bullet"/>
+      <w:lvlText w:val="o"/>
+      <w:lvlJc w:val="left"/>
+      <w:pPr>
+        <w:ind w:left="3240" w:hanging="360"/>
+      </w:pPr>
+      <w:rPr>
+        <w:rFonts w:ascii="Courier New" w:hAnsi="Courier New" w:cs="Courier New" w:hint="default"/>
+      </w:rPr>
+    </w:lvl>
+    <w:lvl w:ilvl="5" w:tplc="1C090005" w:tentative="1">
+      <w:start w:val="1"/>
+      <w:numFmt w:val="bullet"/>
+      <w:lvlText w:val=""/>
+      <w:lvlJc w:val="left"/>
+      <w:pPr>
+        <w:ind w:left="3960" w:hanging="360"/>
+      </w:pPr>
+      <w:rPr>
+        <w:rFonts w:ascii="Wingdings" w:hAnsi="Wingdings" w:hint="default"/>
+      </w:rPr>
+    </w:lvl>
+    <w:lvl w:ilvl="6" w:tplc="1C090001" w:tentative="1">
+      <w:start w:val="1"/>
+      <w:numFmt w:val="bullet"/>
+      <w:lvlText w:val=""/>
+      <w:lvlJc w:val="left"/>
+      <w:pPr>
+        <w:ind w:left="4680" w:hanging="360"/>
+      </w:pPr>
+      <w:rPr>
+        <w:rFonts w:ascii="Symbol" w:hAnsi="Symbol" w:hint="default"/>
+      </w:rPr>
+    </w:lvl>
+    <w:lvl w:ilvl="7" w:tplc="1C090003" w:tentative="1">
+      <w:start w:val="1"/>
+      <w:numFmt w:val="bullet"/>
+      <w:lvlText w:val="o"/>
+      <w:lvlJc w:val="left"/>
+      <w:pPr>
+        <w:ind w:left="5400" w:hanging="360"/>
+      </w:pPr>
+      <w:rPr>
+        <w:rFonts w:ascii="Courier New" w:hAnsi="Courier New" w:cs="Courier New" w:hint="default"/>
+      </w:rPr>
+    </w:lvl>
+    <w:lvl w:ilvl="8" w:tplc="1C090005" w:tentative="1">
+      <w:start w:val="1"/>
+      <w:numFmt w:val="bullet"/>
+      <w:lvlText w:val=""/>
+      <w:lvlJc w:val="left"/>
+      <w:pPr>
+        <w:ind w:left="6120" w:hanging="360"/>
+      </w:pPr>
+      <w:rPr>
+        <w:rFonts w:ascii="Wingdings" w:hAnsi="Wingdings" w:hint="default"/>
+      </w:rPr>
+    </w:lvl>
+  </w:abstractNum>
+  <w:abstractNum w:abstractNumId="15" w15:restartNumberingAfterBreak="0">
+    <w:nsid w:val="4EB70625"/>
+    <w:multiLevelType w:val="hybridMultilevel"/>
+    <w:tmpl w:val="3C609F1A"/>
+    <w:lvl w:ilvl="0" w:tplc="1C09000B">
+      <w:start w:val="1"/>
+      <w:numFmt w:val="bullet"/>
+      <w:lvlText w:val=""/>
+      <w:lvlJc w:val="left"/>
+      <w:pPr>
+        <w:ind w:left="720" w:hanging="360"/>
+      </w:pPr>
+      <w:rPr>
+        <w:rFonts w:ascii="Wingdings" w:hAnsi="Wingdings" w:hint="default"/>
+      </w:rPr>
+    </w:lvl>
+    <w:lvl w:ilvl="1" w:tplc="1C090003" w:tentative="1">
+      <w:start w:val="1"/>
+      <w:numFmt w:val="bullet"/>
+      <w:lvlText w:val="o"/>
+      <w:lvlJc w:val="left"/>
+      <w:pPr>
+        <w:ind w:left="1440" w:hanging="360"/>
+      </w:pPr>
+      <w:rPr>
+        <w:rFonts w:ascii="Courier New" w:hAnsi="Courier New" w:cs="Courier New" w:hint="default"/>
+      </w:rPr>
+    </w:lvl>
+    <w:lvl w:ilvl="2" w:tplc="1C090005" w:tentative="1">
+      <w:start w:val="1"/>
+      <w:numFmt w:val="bullet"/>
+      <w:lvlText w:val=""/>
+      <w:lvlJc w:val="left"/>
+      <w:pPr>
+        <w:ind w:left="2160" w:hanging="360"/>
+      </w:pPr>
+      <w:rPr>
+        <w:rFonts w:ascii="Wingdings" w:hAnsi="Wingdings" w:hint="default"/>
+      </w:rPr>
+    </w:lvl>
+    <w:lvl w:ilvl="3" w:tplc="1C090001" w:tentative="1">
+      <w:start w:val="1"/>
+      <w:numFmt w:val="bullet"/>
+      <w:lvlText w:val=""/>
+      <w:lvlJc w:val="left"/>
+      <w:pPr>
+        <w:ind w:left="2880" w:hanging="360"/>
+      </w:pPr>
+      <w:rPr>
+        <w:rFonts w:ascii="Symbol" w:hAnsi="Symbol" w:hint="default"/>
+      </w:rPr>
+    </w:lvl>
+    <w:lvl w:ilvl="4" w:tplc="1C090003" w:tentative="1">
+      <w:start w:val="1"/>
+      <w:numFmt w:val="bullet"/>
+      <w:lvlText w:val="o"/>
+      <w:lvlJc w:val="left"/>
+      <w:pPr>
+        <w:ind w:left="3600" w:hanging="360"/>
+      </w:pPr>
+      <w:rPr>
+        <w:rFonts w:ascii="Courier New" w:hAnsi="Courier New" w:cs="Courier New" w:hint="default"/>
+      </w:rPr>
+    </w:lvl>
+    <w:lvl w:ilvl="5" w:tplc="1C090005" w:tentative="1">
+      <w:start w:val="1"/>
+      <w:numFmt w:val="bullet"/>
+      <w:lvlText w:val=""/>
+      <w:lvlJc w:val="left"/>
+      <w:pPr>
+        <w:ind w:left="4320" w:hanging="360"/>
+      </w:pPr>
+      <w:rPr>
+        <w:rFonts w:ascii="Wingdings" w:hAnsi="Wingdings" w:hint="default"/>
+      </w:rPr>
+    </w:lvl>
+    <w:lvl w:ilvl="6" w:tplc="1C090001" w:tentative="1">
+      <w:start w:val="1"/>
+      <w:numFmt w:val="bullet"/>
+      <w:lvlText w:val=""/>
+      <w:lvlJc w:val="left"/>
+      <w:pPr>
+        <w:ind w:left="5040" w:hanging="360"/>
+      </w:pPr>
+      <w:rPr>
+        <w:rFonts w:ascii="Symbol" w:hAnsi="Symbol" w:hint="default"/>
+      </w:rPr>
+    </w:lvl>
+    <w:lvl w:ilvl="7" w:tplc="1C090003" w:tentative="1">
+      <w:start w:val="1"/>
+      <w:numFmt w:val="bullet"/>
+      <w:lvlText w:val="o"/>
+      <w:lvlJc w:val="left"/>
+      <w:pPr>
+        <w:ind w:left="5760" w:hanging="360"/>
+      </w:pPr>
+      <w:rPr>
+        <w:rFonts w:ascii="Courier New" w:hAnsi="Courier New" w:cs="Courier New" w:hint="default"/>
+      </w:rPr>
+    </w:lvl>
+    <w:lvl w:ilvl="8" w:tplc="1C090005" w:tentative="1">
+      <w:start w:val="1"/>
+      <w:numFmt w:val="bullet"/>
+      <w:lvlText w:val=""/>
+      <w:lvlJc w:val="left"/>
+      <w:pPr>
+        <w:ind w:left="6480" w:hanging="360"/>
+      </w:pPr>
+      <w:rPr>
+        <w:rFonts w:ascii="Wingdings" w:hAnsi="Wingdings" w:hint="default"/>
+      </w:rPr>
+    </w:lvl>
+  </w:abstractNum>
+  <w:abstractNum w:abstractNumId="16" w15:restartNumberingAfterBreak="0">
+    <w:nsid w:val="5817350E"/>
+    <w:multiLevelType w:val="hybridMultilevel"/>
+    <w:tmpl w:val="3AAE80C2"/>
+    <w:lvl w:ilvl="0" w:tplc="1C09000B">
+      <w:start w:val="1"/>
+      <w:numFmt w:val="bullet"/>
+      <w:lvlText w:val=""/>
+      <w:lvlJc w:val="left"/>
+      <w:pPr>
+        <w:ind w:left="720" w:hanging="360"/>
+      </w:pPr>
+      <w:rPr>
+        <w:rFonts w:ascii="Wingdings" w:hAnsi="Wingdings" w:hint="default"/>
+      </w:rPr>
+    </w:lvl>
+    <w:lvl w:ilvl="1" w:tplc="1C090003" w:tentative="1">
+      <w:start w:val="1"/>
+      <w:numFmt w:val="bullet"/>
+      <w:lvlText w:val="o"/>
+      <w:lvlJc w:val="left"/>
+      <w:pPr>
+        <w:ind w:left="1440" w:hanging="360"/>
+      </w:pPr>
+      <w:rPr>
+        <w:rFonts w:ascii="Courier New" w:hAnsi="Courier New" w:cs="Courier New" w:hint="default"/>
+      </w:rPr>
+    </w:lvl>
+    <w:lvl w:ilvl="2" w:tplc="1C090005" w:tentative="1">
+      <w:start w:val="1"/>
+      <w:numFmt w:val="bullet"/>
+      <w:lvlText w:val=""/>
+      <w:lvlJc w:val="left"/>
+      <w:pPr>
+        <w:ind w:left="2160" w:hanging="360"/>
+      </w:pPr>
+      <w:rPr>
+        <w:rFonts w:ascii="Wingdings" w:hAnsi="Wingdings" w:hint="default"/>
+      </w:rPr>
+    </w:lvl>
+    <w:lvl w:ilvl="3" w:tplc="1C090001" w:tentative="1">
+      <w:start w:val="1"/>
+      <w:numFmt w:val="bullet"/>
+      <w:lvlText w:val=""/>
+      <w:lvlJc w:val="left"/>
+      <w:pPr>
+        <w:ind w:left="2880" w:hanging="360"/>
+      </w:pPr>
+      <w:rPr>
+        <w:rFonts w:ascii="Symbol" w:hAnsi="Symbol" w:hint="default"/>
+      </w:rPr>
+    </w:lvl>
+    <w:lvl w:ilvl="4" w:tplc="1C090003" w:tentative="1">
+      <w:start w:val="1"/>
+      <w:numFmt w:val="bullet"/>
+      <w:lvlText w:val="o"/>
+      <w:lvlJc w:val="left"/>
+      <w:pPr>
+        <w:ind w:left="3600" w:hanging="360"/>
+      </w:pPr>
+      <w:rPr>
+        <w:rFonts w:ascii="Courier New" w:hAnsi="Courier New" w:cs="Courier New" w:hint="default"/>
+      </w:rPr>
+    </w:lvl>
+    <w:lvl w:ilvl="5" w:tplc="1C090005" w:tentative="1">
+      <w:start w:val="1"/>
+      <w:numFmt w:val="bullet"/>
+      <w:lvlText w:val=""/>
+      <w:lvlJc w:val="left"/>
+      <w:pPr>
+        <w:ind w:left="4320" w:hanging="360"/>
+      </w:pPr>
+      <w:rPr>
+        <w:rFonts w:ascii="Wingdings" w:hAnsi="Wingdings" w:hint="default"/>
+      </w:rPr>
+    </w:lvl>
+    <w:lvl w:ilvl="6" w:tplc="1C090001" w:tentative="1">
+      <w:start w:val="1"/>
+      <w:numFmt w:val="bullet"/>
+      <w:lvlText w:val=""/>
+      <w:lvlJc w:val="left"/>
+      <w:pPr>
+        <w:ind w:left="5040" w:hanging="360"/>
+      </w:pPr>
+      <w:rPr>
+        <w:rFonts w:ascii="Symbol" w:hAnsi="Symbol" w:hint="default"/>
+      </w:rPr>
+    </w:lvl>
+    <w:lvl w:ilvl="7" w:tplc="1C090003" w:tentative="1">
+      <w:start w:val="1"/>
+      <w:numFmt w:val="bullet"/>
+      <w:lvlText w:val="o"/>
+      <w:lvlJc w:val="left"/>
+      <w:pPr>
+        <w:ind w:left="5760" w:hanging="360"/>
+      </w:pPr>
+      <w:rPr>
+        <w:rFonts w:ascii="Courier New" w:hAnsi="Courier New" w:cs="Courier New" w:hint="default"/>
+      </w:rPr>
+    </w:lvl>
+    <w:lvl w:ilvl="8" w:tplc="1C090005" w:tentative="1">
+      <w:start w:val="1"/>
+      <w:numFmt w:val="bullet"/>
+      <w:lvlText w:val=""/>
+      <w:lvlJc w:val="left"/>
+      <w:pPr>
+        <w:ind w:left="6480" w:hanging="360"/>
+      </w:pPr>
+      <w:rPr>
+        <w:rFonts w:ascii="Wingdings" w:hAnsi="Wingdings" w:hint="default"/>
+      </w:rPr>
+    </w:lvl>
+  </w:abstractNum>
+  <w:abstractNum w:abstractNumId="17" w15:restartNumberingAfterBreak="0">
     <w:nsid w:val="5C7F3F22"/>
     <w:multiLevelType w:val="hybridMultilevel"/>
     <w:tmpl w:val="704ECE46"/>
@@ -10414,7 +11306,7 @@
       </w:rPr>
     </w:lvl>
   </w:abstractNum>
-  <w:abstractNum w:abstractNumId="8" w15:restartNumberingAfterBreak="0">
+  <w:abstractNum w:abstractNumId="18" w15:restartNumberingAfterBreak="0">
     <w:nsid w:val="5FB457ED"/>
     <w:multiLevelType w:val="hybridMultilevel"/>
     <w:tmpl w:val="5AE8E8CC"/>
@@ -10526,7 +11418,7 @@
       </w:rPr>
     </w:lvl>
   </w:abstractNum>
-  <w:abstractNum w:abstractNumId="9" w15:restartNumberingAfterBreak="0">
+  <w:abstractNum w:abstractNumId="19" w15:restartNumberingAfterBreak="0">
     <w:nsid w:val="68E57377"/>
     <w:multiLevelType w:val="hybridMultilevel"/>
     <w:tmpl w:val="A2FC26E6"/>
@@ -10682,20 +11574,219 @@
       </w:rPr>
     </w:lvl>
   </w:abstractNum>
+  <w:abstractNum w:abstractNumId="20" w15:restartNumberingAfterBreak="0">
+    <w:nsid w:val="6E812929"/>
+    <w:multiLevelType w:val="hybridMultilevel"/>
+    <w:tmpl w:val="67129C50"/>
+    <w:lvl w:ilvl="0" w:tplc="1C09000F">
+      <w:start w:val="1"/>
+      <w:numFmt w:val="decimal"/>
+      <w:lvlText w:val="%1."/>
+      <w:lvlJc w:val="left"/>
+      <w:pPr>
+        <w:ind w:left="720" w:hanging="360"/>
+      </w:pPr>
+    </w:lvl>
+    <w:lvl w:ilvl="1" w:tplc="1C090019" w:tentative="1">
+      <w:start w:val="1"/>
+      <w:numFmt w:val="lowerLetter"/>
+      <w:lvlText w:val="%2."/>
+      <w:lvlJc w:val="left"/>
+      <w:pPr>
+        <w:ind w:left="1440" w:hanging="360"/>
+      </w:pPr>
+    </w:lvl>
+    <w:lvl w:ilvl="2" w:tplc="1C09001B" w:tentative="1">
+      <w:start w:val="1"/>
+      <w:numFmt w:val="lowerRoman"/>
+      <w:lvlText w:val="%3."/>
+      <w:lvlJc w:val="right"/>
+      <w:pPr>
+        <w:ind w:left="2160" w:hanging="180"/>
+      </w:pPr>
+    </w:lvl>
+    <w:lvl w:ilvl="3" w:tplc="1C09000F" w:tentative="1">
+      <w:start w:val="1"/>
+      <w:numFmt w:val="decimal"/>
+      <w:lvlText w:val="%4."/>
+      <w:lvlJc w:val="left"/>
+      <w:pPr>
+        <w:ind w:left="2880" w:hanging="360"/>
+      </w:pPr>
+    </w:lvl>
+    <w:lvl w:ilvl="4" w:tplc="1C090019" w:tentative="1">
+      <w:start w:val="1"/>
+      <w:numFmt w:val="lowerLetter"/>
+      <w:lvlText w:val="%5."/>
+      <w:lvlJc w:val="left"/>
+      <w:pPr>
+        <w:ind w:left="3600" w:hanging="360"/>
+      </w:pPr>
+    </w:lvl>
+    <w:lvl w:ilvl="5" w:tplc="1C09001B" w:tentative="1">
+      <w:start w:val="1"/>
+      <w:numFmt w:val="lowerRoman"/>
+      <w:lvlText w:val="%6."/>
+      <w:lvlJc w:val="right"/>
+      <w:pPr>
+        <w:ind w:left="4320" w:hanging="180"/>
+      </w:pPr>
+    </w:lvl>
+    <w:lvl w:ilvl="6" w:tplc="1C09000F" w:tentative="1">
+      <w:start w:val="1"/>
+      <w:numFmt w:val="decimal"/>
+      <w:lvlText w:val="%7."/>
+      <w:lvlJc w:val="left"/>
+      <w:pPr>
+        <w:ind w:left="5040" w:hanging="360"/>
+      </w:pPr>
+    </w:lvl>
+    <w:lvl w:ilvl="7" w:tplc="1C090019" w:tentative="1">
+      <w:start w:val="1"/>
+      <w:numFmt w:val="lowerLetter"/>
+      <w:lvlText w:val="%8."/>
+      <w:lvlJc w:val="left"/>
+      <w:pPr>
+        <w:ind w:left="5760" w:hanging="360"/>
+      </w:pPr>
+    </w:lvl>
+    <w:lvl w:ilvl="8" w:tplc="1C09001B" w:tentative="1">
+      <w:start w:val="1"/>
+      <w:numFmt w:val="lowerRoman"/>
+      <w:lvlText w:val="%9."/>
+      <w:lvlJc w:val="right"/>
+      <w:pPr>
+        <w:ind w:left="6480" w:hanging="180"/>
+      </w:pPr>
+    </w:lvl>
+  </w:abstractNum>
+  <w:abstractNum w:abstractNumId="21" w15:restartNumberingAfterBreak="0">
+    <w:nsid w:val="7BB640E2"/>
+    <w:multiLevelType w:val="hybridMultilevel"/>
+    <w:tmpl w:val="DF6E168C"/>
+    <w:lvl w:ilvl="0" w:tplc="1C090001">
+      <w:start w:val="1"/>
+      <w:numFmt w:val="bullet"/>
+      <w:lvlText w:val=""/>
+      <w:lvlJc w:val="left"/>
+      <w:pPr>
+        <w:ind w:left="360" w:hanging="360"/>
+      </w:pPr>
+      <w:rPr>
+        <w:rFonts w:ascii="Symbol" w:hAnsi="Symbol" w:hint="default"/>
+      </w:rPr>
+    </w:lvl>
+    <w:lvl w:ilvl="1" w:tplc="1C090003" w:tentative="1">
+      <w:start w:val="1"/>
+      <w:numFmt w:val="bullet"/>
+      <w:lvlText w:val="o"/>
+      <w:lvlJc w:val="left"/>
+      <w:pPr>
+        <w:ind w:left="1080" w:hanging="360"/>
+      </w:pPr>
+      <w:rPr>
+        <w:rFonts w:ascii="Courier New" w:hAnsi="Courier New" w:cs="Courier New" w:hint="default"/>
+      </w:rPr>
+    </w:lvl>
+    <w:lvl w:ilvl="2" w:tplc="1C090005" w:tentative="1">
+      <w:start w:val="1"/>
+      <w:numFmt w:val="bullet"/>
+      <w:lvlText w:val=""/>
+      <w:lvlJc w:val="left"/>
+      <w:pPr>
+        <w:ind w:left="1800" w:hanging="360"/>
+      </w:pPr>
+      <w:rPr>
+        <w:rFonts w:ascii="Wingdings" w:hAnsi="Wingdings" w:hint="default"/>
+      </w:rPr>
+    </w:lvl>
+    <w:lvl w:ilvl="3" w:tplc="1C090001" w:tentative="1">
+      <w:start w:val="1"/>
+      <w:numFmt w:val="bullet"/>
+      <w:lvlText w:val=""/>
+      <w:lvlJc w:val="left"/>
+      <w:pPr>
+        <w:ind w:left="2520" w:hanging="360"/>
+      </w:pPr>
+      <w:rPr>
+        <w:rFonts w:ascii="Symbol" w:hAnsi="Symbol" w:hint="default"/>
+      </w:rPr>
+    </w:lvl>
+    <w:lvl w:ilvl="4" w:tplc="1C090003" w:tentative="1">
+      <w:start w:val="1"/>
+      <w:numFmt w:val="bullet"/>
+      <w:lvlText w:val="o"/>
+      <w:lvlJc w:val="left"/>
+      <w:pPr>
+        <w:ind w:left="3240" w:hanging="360"/>
+      </w:pPr>
+      <w:rPr>
+        <w:rFonts w:ascii="Courier New" w:hAnsi="Courier New" w:cs="Courier New" w:hint="default"/>
+      </w:rPr>
+    </w:lvl>
+    <w:lvl w:ilvl="5" w:tplc="1C090005" w:tentative="1">
+      <w:start w:val="1"/>
+      <w:numFmt w:val="bullet"/>
+      <w:lvlText w:val=""/>
+      <w:lvlJc w:val="left"/>
+      <w:pPr>
+        <w:ind w:left="3960" w:hanging="360"/>
+      </w:pPr>
+      <w:rPr>
+        <w:rFonts w:ascii="Wingdings" w:hAnsi="Wingdings" w:hint="default"/>
+      </w:rPr>
+    </w:lvl>
+    <w:lvl w:ilvl="6" w:tplc="1C090001" w:tentative="1">
+      <w:start w:val="1"/>
+      <w:numFmt w:val="bullet"/>
+      <w:lvlText w:val=""/>
+      <w:lvlJc w:val="left"/>
+      <w:pPr>
+        <w:ind w:left="4680" w:hanging="360"/>
+      </w:pPr>
+      <w:rPr>
+        <w:rFonts w:ascii="Symbol" w:hAnsi="Symbol" w:hint="default"/>
+      </w:rPr>
+    </w:lvl>
+    <w:lvl w:ilvl="7" w:tplc="1C090003" w:tentative="1">
+      <w:start w:val="1"/>
+      <w:numFmt w:val="bullet"/>
+      <w:lvlText w:val="o"/>
+      <w:lvlJc w:val="left"/>
+      <w:pPr>
+        <w:ind w:left="5400" w:hanging="360"/>
+      </w:pPr>
+      <w:rPr>
+        <w:rFonts w:ascii="Courier New" w:hAnsi="Courier New" w:cs="Courier New" w:hint="default"/>
+      </w:rPr>
+    </w:lvl>
+    <w:lvl w:ilvl="8" w:tplc="1C090005" w:tentative="1">
+      <w:start w:val="1"/>
+      <w:numFmt w:val="bullet"/>
+      <w:lvlText w:val=""/>
+      <w:lvlJc w:val="left"/>
+      <w:pPr>
+        <w:ind w:left="6120" w:hanging="360"/>
+      </w:pPr>
+      <w:rPr>
+        <w:rFonts w:ascii="Wingdings" w:hAnsi="Wingdings" w:hint="default"/>
+      </w:rPr>
+    </w:lvl>
+  </w:abstractNum>
   <w:num w:numId="1">
-    <w:abstractNumId w:val="6"/>
+    <w:abstractNumId w:val="11"/>
   </w:num>
   <w:num w:numId="2">
-    <w:abstractNumId w:val="1"/>
+    <w:abstractNumId w:val="3"/>
   </w:num>
   <w:num w:numId="3">
-    <w:abstractNumId w:val="7"/>
+    <w:abstractNumId w:val="17"/>
   </w:num>
   <w:num w:numId="4">
-    <w:abstractNumId w:val="9"/>
+    <w:abstractNumId w:val="19"/>
   </w:num>
   <w:num w:numId="5">
-    <w:abstractNumId w:val="9"/>
+    <w:abstractNumId w:val="19"/>
     <w:lvlOverride w:ilvl="0">
       <w:startOverride w:val="1"/>
       <w:lvl w:ilvl="0" w:tplc="A0822402">
@@ -10835,7 +11926,7 @@
     </w:lvlOverride>
   </w:num>
   <w:num w:numId="6">
-    <w:abstractNumId w:val="9"/>
+    <w:abstractNumId w:val="19"/>
     <w:lvlOverride w:ilvl="0">
       <w:startOverride w:val="1"/>
       <w:lvl w:ilvl="0" w:tplc="A0822402">
@@ -10975,7 +12066,7 @@
     </w:lvlOverride>
   </w:num>
   <w:num w:numId="7">
-    <w:abstractNumId w:val="9"/>
+    <w:abstractNumId w:val="19"/>
     <w:lvlOverride w:ilvl="0">
       <w:startOverride w:val="1"/>
       <w:lvl w:ilvl="0" w:tplc="A0822402">
@@ -11115,7 +12206,7 @@
     </w:lvlOverride>
   </w:num>
   <w:num w:numId="8">
-    <w:abstractNumId w:val="9"/>
+    <w:abstractNumId w:val="19"/>
     <w:lvlOverride w:ilvl="0">
       <w:startOverride w:val="1"/>
       <w:lvl w:ilvl="0" w:tplc="A0822402">
@@ -11255,22 +12346,58 @@
     </w:lvlOverride>
   </w:num>
   <w:num w:numId="9">
-    <w:abstractNumId w:val="3"/>
+    <w:abstractNumId w:val="5"/>
   </w:num>
   <w:num w:numId="10">
-    <w:abstractNumId w:val="8"/>
+    <w:abstractNumId w:val="18"/>
   </w:num>
   <w:num w:numId="11">
-    <w:abstractNumId w:val="5"/>
+    <w:abstractNumId w:val="10"/>
   </w:num>
   <w:num w:numId="12">
-    <w:abstractNumId w:val="4"/>
+    <w:abstractNumId w:val="6"/>
   </w:num>
   <w:num w:numId="13">
     <w:abstractNumId w:val="0"/>
   </w:num>
   <w:num w:numId="14">
+    <w:abstractNumId w:val="4"/>
+  </w:num>
+  <w:num w:numId="15">
+    <w:abstractNumId w:val="1"/>
+  </w:num>
+  <w:num w:numId="16">
+    <w:abstractNumId w:val="7"/>
+  </w:num>
+  <w:num w:numId="17">
+    <w:abstractNumId w:val="15"/>
+  </w:num>
+  <w:num w:numId="18">
+    <w:abstractNumId w:val="21"/>
+  </w:num>
+  <w:num w:numId="19">
     <w:abstractNumId w:val="2"/>
+  </w:num>
+  <w:num w:numId="20">
+    <w:abstractNumId w:val="16"/>
+  </w:num>
+  <w:num w:numId="21">
+    <w:abstractNumId w:val="12"/>
+  </w:num>
+  <w:num w:numId="22">
+    <w:abstractNumId w:val="8"/>
+  </w:num>
+  <w:num w:numId="23">
+    <w:abstractNumId w:val="9"/>
+  </w:num>
+  <w:num w:numId="24">
+    <w:abstractNumId w:val="20"/>
+  </w:num>
+  <w:num w:numId="25">
+    <w:abstractNumId w:val="14"/>
+  </w:num>
+  <w:num w:numId="26">
+    <w:abstractNumId w:val="13"/>
   </w:num>
 </w:numbering>
 </file>
@@ -12411,7 +13538,7 @@
 </file>
 
 <file path=customXml/itemProps1.xml><?xml version="1.0" encoding="utf-8"?>
-<ds:datastoreItem xmlns:ds="http://schemas.openxmlformats.org/officeDocument/2006/customXml" ds:itemID="{CE80EFA0-B2CA-4872-BBA1-1B01AE509719}">
+<ds:datastoreItem xmlns:ds="http://schemas.openxmlformats.org/officeDocument/2006/customXml" ds:itemID="{D6BDDB9F-D184-44B6-8858-3F47E3E97388}">
   <ds:schemaRefs>
     <ds:schemaRef ds:uri="http://schemas.openxmlformats.org/officeDocument/2006/bibliography"/>
   </ds:schemaRefs>

--- a/Documentation/The Ripple Effect - BUSINESS CASE.docx
+++ b/Documentation/The Ripple Effect - BUSINESS CASE.docx
@@ -659,7 +659,19 @@
         <w:rPr>
           <w:lang w:val="en-GB"/>
         </w:rPr>
-        <w:t xml:space="preserve">. Many clients struggle with keeping track with maintenance schedules, chemical usage and service </w:t>
+        <w:t>. Many clients struggle with keeping track</w:t>
+      </w:r>
+      <w:r>
+        <w:rPr>
+          <w:lang w:val="en-GB"/>
+        </w:rPr>
+        <w:t xml:space="preserve"> of</w:t>
+      </w:r>
+      <w:r>
+        <w:rPr>
+          <w:lang w:val="en-GB"/>
+        </w:rPr>
+        <w:t xml:space="preserve"> maintenance schedules, chemical usage and service </w:t>
       </w:r>
       <w:r>
         <w:rPr>
@@ -769,31 +781,31 @@
         <w:rPr>
           <w:lang w:val="en-GB"/>
         </w:rPr>
-        <w:t xml:space="preserve">to inefficiencies and customer dissatisfaction. </w:t>
-      </w:r>
-      <w:r>
-        <w:rPr>
-          <w:lang w:val="en-GB"/>
-        </w:rPr>
-        <w:t>W</w:t>
-      </w:r>
-      <w:r>
-        <w:rPr>
-          <w:lang w:val="en-GB"/>
-        </w:rPr>
-        <w:t xml:space="preserve">hich leads to both homeowners and companies encounter these issues, creating </w:t>
-      </w:r>
-      <w:r>
-        <w:rPr>
-          <w:lang w:val="en-GB"/>
-        </w:rPr>
-        <w:t>an urgent need for a structured, technology-driven solution that can improve service delivery,</w:t>
-      </w:r>
-      <w:r>
-        <w:rPr>
-          <w:lang w:val="en-GB"/>
-        </w:rPr>
-        <w:t xml:space="preserve"> build trust and streamline operations.</w:t>
+        <w:t>to inefficiencies and customer dissatisfaction</w:t>
+      </w:r>
+      <w:r>
+        <w:rPr>
+          <w:lang w:val="en-GB"/>
+        </w:rPr>
+        <w:t>,</w:t>
+      </w:r>
+      <w:r>
+        <w:rPr>
+          <w:lang w:val="en-GB"/>
+        </w:rPr>
+        <w:t xml:space="preserve"> prompting an urgent need for a structured, technology-driven solution that can improve service delivery, build trust, and streamline </w:t>
+      </w:r>
+      <w:r>
+        <w:rPr>
+          <w:lang w:val="en-GB"/>
+        </w:rPr>
+        <w:t>workflow</w:t>
+      </w:r>
+      <w:r>
+        <w:rPr>
+          <w:lang w:val="en-GB"/>
+        </w:rPr>
+        <w:t>.</w:t>
       </w:r>
     </w:p>
     <w:p>
@@ -1140,15 +1152,16 @@
       </w:r>
       <w:r>
         <w:rPr>
-          <w:lang w:val="en-GB"/>
-        </w:rPr>
-        <w:t>E</w:t>
-      </w:r>
-      <w:r>
-        <w:rPr>
-          <w:lang w:val="en-GB"/>
-        </w:rPr>
-        <w:t>mpower</w:t>
+          <w:i/>
+          <w:lang w:val="en-GB"/>
+        </w:rPr>
+        <w:t xml:space="preserve">SplashScreen </w:t>
+      </w:r>
+      <w:r>
+        <w:rPr>
+          <w:lang w:val="en-GB"/>
+        </w:rPr>
+        <w:t>should equip</w:t>
       </w:r>
       <w:r>
         <w:rPr>
@@ -1274,13 +1287,27 @@
         <w:rPr>
           <w:lang w:val="en-GB"/>
         </w:rPr>
-        <w:t>Save pool owners time by</w:t>
-      </w:r>
-      <w:r>
-        <w:rPr>
-          <w:lang w:val="en-GB"/>
-        </w:rPr>
-        <w:t xml:space="preserve"> digitizing all their pool records and providing proactive, automated </w:t>
+        <w:t>The app should s</w:t>
+      </w:r>
+      <w:r>
+        <w:rPr>
+          <w:lang w:val="en-GB"/>
+        </w:rPr>
+        <w:t>ave pool owners time</w:t>
+      </w:r>
+      <w:r>
+        <w:rPr>
+          <w:lang w:val="en-GB"/>
+        </w:rPr>
+        <w:t xml:space="preserve">, not only just digitalizing pool care but also </w:t>
+      </w:r>
+      <w:bookmarkStart w:id="0" w:name="_GoBack"/>
+      <w:bookmarkEnd w:id="0"/>
+      <w:r>
+        <w:rPr>
+          <w:lang w:val="en-GB"/>
+        </w:rPr>
+        <w:t xml:space="preserve"> providing proactive, automated </w:t>
       </w:r>
       <w:r>
         <w:rPr>
@@ -1591,6 +1618,7 @@
           <w:b/>
           <w:lang w:val="en-GB"/>
         </w:rPr>
+        <w:lastRenderedPageBreak/>
         <w:t>Problem</w:t>
       </w:r>
       <w:r>
@@ -1875,11 +1903,8 @@
         </w:rPr>
       </w:pPr>
       <w:r>
-        <w:t xml:space="preserve">Unreliable electricity is a challenge in South Africa. Load shedding interrupts pool pump schedules, which affects water circulation and disinfection. This can cause algae to grow and strain equipment when the power comes back. Pool pumps also use a lot of electricity. Each </w:t>
-      </w:r>
-      <w:r>
         <w:lastRenderedPageBreak/>
-        <w:t xml:space="preserve">pump uses about 2,600 kWh per year, adding up to around 1.84 TWh nationwide. </w:t>
+        <w:t xml:space="preserve">Unreliable electricity is a challenge in South Africa. Load shedding interrupts pool pump schedules, which affects water circulation and disinfection. This can cause algae to grow and strain equipment when the power comes back. Pool pumps also use a lot of electricity. Each pump uses about 2,600 kWh per year, adding up to around 1.84 TWh nationwide. </w:t>
       </w:r>
       <w:r>
         <w:t>(</w:t>
@@ -2017,7 +2042,11 @@
         <w:spacing w:after="200" w:line="276" w:lineRule="auto"/>
       </w:pPr>
       <w:r>
-        <w:t xml:space="preserve">Homeowners often struggle to find reliable suppliers or service providers. There are company websites, Facebook Marketplace, local directories, and small business apps, but these are all separate, so people have to search and check providers themselves. There is not much transparency, prices vary, and it’s hard to know if the service will be good. </w:t>
+        <w:t xml:space="preserve">Homeowners often struggle to find reliable suppliers or service providers. There are company websites, Facebook Marketplace, local directories, and small business apps, but </w:t>
+      </w:r>
+      <w:r>
+        <w:lastRenderedPageBreak/>
+        <w:t xml:space="preserve">these are all separate, so people have to search and check providers themselves. There is not much transparency, prices vary, and it’s hard to know if the service will be good. </w:t>
       </w:r>
     </w:p>
     <w:p>
@@ -2025,14 +2054,16 @@
         <w:spacing w:after="200" w:line="276" w:lineRule="auto"/>
       </w:pPr>
       <w:r>
-        <w:lastRenderedPageBreak/>
-        <w:t xml:space="preserve">The problem is not that there aren’t enough pool maintenance options, but that they are spread out. In South Africa, </w:t>
-      </w:r>
-      <w:bookmarkStart w:id="0" w:name="_Hlk207023184"/>
+        <w:t>As illustrated in the project proposal, the core problem isn't a scarcity of pool maintenance services, but the inefficiency created by a decentralized market</w:t>
+      </w:r>
+      <w:r>
+        <w:t xml:space="preserve">. In South Africa, </w:t>
+      </w:r>
+      <w:bookmarkStart w:id="1" w:name="_Hlk207023184"/>
       <w:r>
         <w:t>there isn’t one platform that covers everything, from DIY water testing and advice to booking trusted service providers. A digital, all-in-one solution would help homeowners track chemical levels, plan maintenance, and book professionals easily. For businesses, it would provide a clear marketplace, help them find more customers, and make managing work and supplies simpler.</w:t>
       </w:r>
-      <w:bookmarkEnd w:id="0"/>
+      <w:bookmarkEnd w:id="1"/>
     </w:p>
     <w:p>
       <w:pPr>
@@ -3133,7 +3164,19 @@
         <w:rPr>
           <w:lang w:val="en-GB"/>
         </w:rPr>
-        <w:t xml:space="preserve">'s value is its scientific rigor. </w:t>
+        <w:t xml:space="preserve">'s value is its scientific </w:t>
+      </w:r>
+      <w:r>
+        <w:rPr>
+          <w:lang w:val="en-GB"/>
+        </w:rPr>
+        <w:t>ability</w:t>
+      </w:r>
+      <w:r>
+        <w:rPr>
+          <w:lang w:val="en-GB"/>
+        </w:rPr>
+        <w:t xml:space="preserve">. </w:t>
       </w:r>
       <w:r>
         <w:rPr>
@@ -5382,7 +5425,7 @@
           <w:lang w:val="en-GB"/>
         </w:rPr>
       </w:pPr>
-      <w:bookmarkStart w:id="1" w:name="_Hlk207197640"/>
+      <w:bookmarkStart w:id="2" w:name="_Hlk207197640"/>
       <w:r>
         <w:rPr>
           <w:rFonts w:asciiTheme="minorHAnsi" w:hAnsiTheme="minorHAnsi" w:cstheme="minorBidi"/>
@@ -5516,8 +5559,8 @@
           <w:lang w:val="en-GB"/>
         </w:rPr>
       </w:pPr>
-      <w:bookmarkStart w:id="2" w:name="_Hlk207197652"/>
-      <w:bookmarkEnd w:id="1"/>
+      <w:bookmarkStart w:id="3" w:name="_Hlk207197652"/>
+      <w:bookmarkEnd w:id="2"/>
       <w:r>
         <w:rPr>
           <w:rFonts w:asciiTheme="minorHAnsi" w:hAnsiTheme="minorHAnsi" w:cstheme="minorBidi"/>
@@ -5677,8 +5720,8 @@
           <w:lang w:val="en-GB"/>
         </w:rPr>
       </w:pPr>
-      <w:bookmarkStart w:id="3" w:name="_Hlk207197667"/>
-      <w:bookmarkEnd w:id="2"/>
+      <w:bookmarkStart w:id="4" w:name="_Hlk207197667"/>
+      <w:bookmarkEnd w:id="3"/>
       <w:r>
         <w:rPr>
           <w:rFonts w:asciiTheme="minorHAnsi" w:hAnsiTheme="minorHAnsi" w:cstheme="minorBidi"/>
@@ -6093,7 +6136,7 @@
         <w:t xml:space="preserve"> (i.e., should anything happen before this task can happen).</w:t>
       </w:r>
     </w:p>
-    <w:bookmarkEnd w:id="3"/>
+    <w:bookmarkEnd w:id="4"/>
     <w:p>
       <w:pPr>
         <w:rPr>
@@ -6310,7 +6353,7 @@
       </w:r>
       <w:proofErr w:type="spellEnd"/>
       <w:r>
-        <w:t>) will provide tools to manage their schedules, clients, and staff. In addition to this, we will also include a localized weather tracking and marketplace for pool care products and services.</w:t>
+        <w:t>) will provide tools to manage their schedules, clients, and staff. In addition to this, we will also include localized weather tracking and marketplace for pool care products and services.</w:t>
       </w:r>
     </w:p>
     <w:p>
@@ -6379,7 +6422,19 @@
           <w:lang w:val="en-GB"/>
         </w:rPr>
         <w:lastRenderedPageBreak/>
-        <w:t xml:space="preserve">To complete these iterations, </w:t>
+        <w:t xml:space="preserve">To complete these </w:t>
+      </w:r>
+      <w:r>
+        <w:rPr>
+          <w:lang w:val="en-GB"/>
+        </w:rPr>
+        <w:t>sprints</w:t>
+      </w:r>
+      <w:r>
+        <w:rPr>
+          <w:lang w:val="en-GB"/>
+        </w:rPr>
+        <w:t xml:space="preserve">, </w:t>
       </w:r>
       <w:r>
         <w:t xml:space="preserve">we will hold weekly team stand-ups to share progress and discuss challenges. For client feedback and review, we will conduct bi-weekly reviews with the Swimpool Centre team and collect responses via Google Forms. Our project </w:t>
@@ -6396,6 +6451,49 @@
       <w:r>
         <w:t>ZenHub, a free, open-source GitHub integration.</w:t>
       </w:r>
+    </w:p>
+    <w:p>
+      <w:r>
+        <w:rPr>
+          <w:b/>
+          <w:lang w:val="en-GB"/>
+        </w:rPr>
+        <w:t>Figure 4.1</w:t>
+      </w:r>
+      <w:r>
+        <w:rPr>
+          <w:lang w:val="en-GB"/>
+        </w:rPr>
+        <w:t xml:space="preserve"> illustrates the ZenHub timeline feature, similar to a Gantt chart, that we have used to map our workflow</w:t>
+      </w:r>
+      <w:r>
+        <w:rPr>
+          <w:lang w:val="en-GB"/>
+        </w:rPr>
+        <w:t xml:space="preserve">. Each </w:t>
+      </w:r>
+      <w:r>
+        <w:rPr>
+          <w:lang w:val="en-GB"/>
+        </w:rPr>
+        <w:t>sprint</w:t>
+      </w:r>
+      <w:r>
+        <w:rPr>
+          <w:lang w:val="en-GB"/>
+        </w:rPr>
+        <w:t xml:space="preserve">, completes a specific portion of the project requirements such as the Business case. </w:t>
+      </w:r>
+      <w:r>
+        <w:t xml:space="preserve">Within each sprint, we are tracking individual tasks with assigned start and end dates. The progress bar (e.g., 5/15) provides a clear, at-a-glance view of the team's progress, showing the number of completed tasks against the total for each sprint. </w:t>
+      </w:r>
+    </w:p>
+    <w:p>
+      <w:pPr>
+        <w:rPr>
+          <w:lang w:val="en-GB"/>
+        </w:rPr>
+      </w:pPr>
     </w:p>
     <w:p>
       <w:pPr>
@@ -6412,7 +6510,7 @@
         <w:rPr>
           <w:lang w:val="en-GB"/>
         </w:rPr>
-        <w:t>Figure 4.1 illustrates the ZenHub timeline feature, similar to a Gantt chart, that we have used to map our workflow, including start and end dates for each task. Our team has a history of successful projects specified below:</w:t>
+        <w:t>Our team has a history of successful projects specified below:</w:t>
       </w:r>
     </w:p>
     <w:p>
@@ -6869,52 +6967,15 @@
         <w:rPr>
           <w:lang w:val="en-GB"/>
         </w:rPr>
-        <w:t>meaning we are adapting the necessary minimal features required to solve the problem, pool maintenance, first then iterating over this to ensure refinement. After this then we will expand our catalogue.</w:t>
-      </w:r>
-    </w:p>
-    <w:p>
-      <w:pPr>
-        <w:rPr>
-          <w:b/>
-          <w:lang w:val="en-GB"/>
-        </w:rPr>
-      </w:pPr>
-    </w:p>
-    <w:p>
-      <w:pPr>
-        <w:rPr>
-          <w:rFonts w:asciiTheme="majorHAnsi" w:hAnsiTheme="majorHAnsi" w:cstheme="majorHAnsi"/>
-          <w:b/>
-          <w:sz w:val="32"/>
-          <w:szCs w:val="32"/>
-          <w:u w:val="single"/>
-          <w:lang w:val="en-GB"/>
-        </w:rPr>
-      </w:pPr>
-    </w:p>
-    <w:p>
-      <w:pPr>
-        <w:rPr>
-          <w:rFonts w:asciiTheme="majorHAnsi" w:hAnsiTheme="majorHAnsi" w:cstheme="majorHAnsi"/>
-          <w:b/>
-          <w:sz w:val="32"/>
-          <w:szCs w:val="32"/>
-          <w:u w:val="single"/>
-          <w:lang w:val="en-GB"/>
-        </w:rPr>
-      </w:pPr>
-    </w:p>
-    <w:p>
-      <w:pPr>
-        <w:rPr>
-          <w:rFonts w:asciiTheme="majorHAnsi" w:hAnsiTheme="majorHAnsi" w:cstheme="majorHAnsi"/>
-          <w:b/>
-          <w:sz w:val="32"/>
-          <w:szCs w:val="32"/>
-          <w:u w:val="single"/>
-          <w:lang w:val="en-GB"/>
-        </w:rPr>
-      </w:pPr>
+        <w:t xml:space="preserve">meaning we are adapting the necessary minimal features required to solve the problem, </w:t>
+      </w:r>
+      <w:r>
+        <w:rPr>
+          <w:lang w:val="en-GB"/>
+        </w:rPr>
+        <w:lastRenderedPageBreak/>
+        <w:t>pool maintenance, first then iterating over this to ensure refinement. After this then we will expand our catalogue.</w:t>
+      </w:r>
     </w:p>
     <w:p>
       <w:pPr>
@@ -7410,7 +7471,85 @@
         <w:rPr>
           <w:lang w:val="en-GB"/>
         </w:rPr>
-        <w:t>team consist of our database designer and administrator Line Redpath, the UI/</w:t>
+        <w:t>team consist of</w:t>
+      </w:r>
+      <w:r>
+        <w:rPr>
+          <w:lang w:val="en-GB"/>
+        </w:rPr>
+        <w:t>:</w:t>
+      </w:r>
+    </w:p>
+    <w:p>
+      <w:pPr>
+        <w:pStyle w:val="ListParagraph"/>
+        <w:rPr>
+          <w:lang w:val="en-GB"/>
+        </w:rPr>
+      </w:pPr>
+    </w:p>
+    <w:p>
+      <w:pPr>
+        <w:pStyle w:val="ListParagraph"/>
+        <w:numPr>
+          <w:ilvl w:val="0"/>
+          <w:numId w:val="22"/>
+        </w:numPr>
+        <w:rPr>
+          <w:lang w:val="en-GB"/>
+        </w:rPr>
+      </w:pPr>
+      <w:r>
+        <w:rPr>
+          <w:lang w:val="en-GB"/>
+        </w:rPr>
+        <w:t>Database and Systems Designer: Lin</w:t>
+      </w:r>
+      <w:r>
+        <w:rPr>
+          <w:lang w:val="en-GB"/>
+        </w:rPr>
+        <w:t>é</w:t>
+      </w:r>
+      <w:r>
+        <w:rPr>
+          <w:lang w:val="en-GB"/>
+        </w:rPr>
+        <w:t xml:space="preserve"> Redpath</w:t>
+      </w:r>
+    </w:p>
+    <w:p>
+      <w:pPr>
+        <w:pStyle w:val="ListParagraph"/>
+      </w:pPr>
+      <w:r>
+        <w:t xml:space="preserve">Liné is responsible for designing the system's architecture and database schema, ensuring a solid, scalable foundation for the application. </w:t>
+      </w:r>
+    </w:p>
+    <w:p>
+      <w:pPr>
+        <w:pStyle w:val="ListParagraph"/>
+        <w:rPr>
+          <w:lang w:val="en-GB"/>
+        </w:rPr>
+      </w:pPr>
+    </w:p>
+    <w:p>
+      <w:pPr>
+        <w:pStyle w:val="ListParagraph"/>
+        <w:numPr>
+          <w:ilvl w:val="0"/>
+          <w:numId w:val="22"/>
+        </w:numPr>
+        <w:rPr>
+          <w:lang w:val="en-GB"/>
+        </w:rPr>
+      </w:pPr>
+      <w:r>
+        <w:rPr>
+          <w:lang w:val="en-GB"/>
+        </w:rPr>
+        <w:t>UI/</w:t>
       </w:r>
       <w:proofErr w:type="spellStart"/>
       <w:r>
@@ -7424,33 +7563,88 @@
         <w:rPr>
           <w:lang w:val="en-GB"/>
         </w:rPr>
-        <w:t xml:space="preserve"> designer Juanette Viljoen and the software developer, Tinotenda Mhedziso. We based our team model off the .NET modal-view-controller (</w:t>
+        <w:t xml:space="preserve"> Designer</w:t>
+      </w:r>
+      <w:r>
+        <w:rPr>
+          <w:lang w:val="en-GB"/>
+        </w:rPr>
+        <w:t>: Juanette Viljoen</w:t>
+      </w:r>
+    </w:p>
+    <w:p>
+      <w:pPr>
+        <w:pStyle w:val="ListParagraph"/>
+      </w:pPr>
+      <w:r>
+        <w:t xml:space="preserve">Juanette focuses on the user interface and user experience, creating wireframes, </w:t>
       </w:r>
       <w:proofErr w:type="spellStart"/>
       <w:r>
-        <w:rPr>
-          <w:lang w:val="en-GB"/>
-        </w:rPr>
-        <w:t>MVC</w:t>
+        <w:t>mockups</w:t>
       </w:r>
       <w:proofErr w:type="spellEnd"/>
       <w:r>
-        <w:rPr>
-          <w:lang w:val="en-GB"/>
-        </w:rPr>
-        <w:t xml:space="preserve">) architecture. While we are not using this technology style, we found it to be </w:t>
-      </w:r>
-      <w:r>
-        <w:rPr>
-          <w:lang w:val="en-GB"/>
-        </w:rPr>
-        <w:t>highly applicable to our proposed solution</w:t>
-      </w:r>
-      <w:r>
-        <w:rPr>
-          <w:lang w:val="en-GB"/>
-        </w:rPr>
-        <w:t xml:space="preserve">. Evidently as seen from </w:t>
+        <w:t>, and prototypes to ensure the app is intuitive, accessible, and visually appealing for both pool owners and service providers.</w:t>
+      </w:r>
+    </w:p>
+    <w:p>
+      <w:pPr>
+        <w:pStyle w:val="ListParagraph"/>
+        <w:numPr>
+          <w:ilvl w:val="0"/>
+          <w:numId w:val="22"/>
+        </w:numPr>
+        <w:rPr>
+          <w:lang w:val="en-GB"/>
+        </w:rPr>
+      </w:pPr>
+      <w:r>
+        <w:rPr>
+          <w:lang w:val="en-GB"/>
+        </w:rPr>
+        <w:t>Project manager and Software Developer: Tinotenda Mhedziso</w:t>
+      </w:r>
+    </w:p>
+    <w:p>
+      <w:pPr>
+        <w:pStyle w:val="ListParagraph"/>
+        <w:rPr>
+          <w:lang w:val="en-GB"/>
+        </w:rPr>
+      </w:pPr>
+      <w:r>
+        <w:lastRenderedPageBreak/>
+        <w:t>Tinotenda oversees project coordination</w:t>
+      </w:r>
+      <w:r>
+        <w:t xml:space="preserve"> </w:t>
+      </w:r>
+      <w:r>
+        <w:t>and is responsible for writing the backend code that powers the application's core functionality and integrations.</w:t>
+      </w:r>
+    </w:p>
+    <w:p>
+      <w:pPr>
+        <w:pStyle w:val="ListParagraph"/>
+        <w:rPr>
+          <w:lang w:val="en-GB"/>
+        </w:rPr>
+      </w:pPr>
+    </w:p>
+    <w:p>
+      <w:pPr>
+        <w:pStyle w:val="ListParagraph"/>
+        <w:ind w:left="360"/>
+        <w:rPr>
+          <w:lang w:val="en-GB"/>
+        </w:rPr>
+      </w:pPr>
+      <w:r>
+        <w:rPr>
+          <w:lang w:val="en-GB"/>
+        </w:rPr>
+        <w:t xml:space="preserve">Evidently as seen from </w:t>
       </w:r>
       <w:r>
         <w:rPr>
@@ -7463,7 +7657,52 @@
         <w:rPr>
           <w:lang w:val="en-GB"/>
         </w:rPr>
-        <w:t>, some tasks are not exclusive to the team member role rather most tasks depend on others to be complete.</w:t>
+        <w:t>, some tasks are not exclusive to the team member role rather most tasks depend on others to be complete</w:t>
+      </w:r>
+      <w:r>
+        <w:rPr>
+          <w:lang w:val="en-GB"/>
+        </w:rPr>
+        <w:t xml:space="preserve"> thus using the sprint approach,</w:t>
+      </w:r>
+      <w:r>
+        <w:rPr>
+          <w:b/>
+          <w:lang w:val="en-GB"/>
+        </w:rPr>
+        <w:t xml:space="preserve"> </w:t>
+      </w:r>
+      <w:r>
+        <w:rPr>
+          <w:b/>
+          <w:lang w:val="en-GB"/>
+        </w:rPr>
+        <w:t>Figure 4.</w:t>
+      </w:r>
+      <w:r>
+        <w:rPr>
+          <w:b/>
+          <w:lang w:val="en-GB"/>
+        </w:rPr>
+        <w:t>1</w:t>
+      </w:r>
+      <w:r>
+        <w:rPr>
+          <w:lang w:val="en-GB"/>
+        </w:rPr>
+        <w:t>, we also introduce dependencies in the form of sub-tasks</w:t>
+      </w:r>
+      <w:r>
+        <w:rPr>
+          <w:lang w:val="en-GB"/>
+        </w:rPr>
+        <w:t>.</w:t>
+      </w:r>
+      <w:r>
+        <w:t xml:space="preserve"> </w:t>
+      </w:r>
+      <w:r>
+        <w:t>This cross-functional approach ensures our team is adaptable and productive, a core tenet of the agile development methodology we've adopted.</w:t>
       </w:r>
     </w:p>
     <w:p>
@@ -7495,13 +7734,13 @@
         <w:rPr>
           <w:lang w:val="en-GB"/>
         </w:rPr>
-        <w:t xml:space="preserve">: </w:t>
-      </w:r>
-      <w:r>
-        <w:rPr>
-          <w:lang w:val="en-GB"/>
-        </w:rPr>
-        <w:t>Mr</w:t>
+        <w:t>:</w:t>
+      </w:r>
+      <w:r>
+        <w:rPr>
+          <w:lang w:val="en-GB"/>
+        </w:rPr>
+        <w:t xml:space="preserve"> Vuyolwethu</w:t>
       </w:r>
       <w:r>
         <w:rPr>
@@ -7509,28 +7748,12 @@
         </w:rPr>
         <w:t xml:space="preserve"> </w:t>
       </w:r>
-      <w:proofErr w:type="spellStart"/>
-      <w:r>
-        <w:rPr>
-          <w:lang w:val="en-GB"/>
-        </w:rPr>
-        <w:t>Vuyolwethu</w:t>
-      </w:r>
-      <w:proofErr w:type="spellEnd"/>
-      <w:r>
-        <w:rPr>
-          <w:lang w:val="en-GB"/>
-        </w:rPr>
-        <w:t xml:space="preserve"> </w:t>
-      </w:r>
-      <w:proofErr w:type="spellStart"/>
       <w:r>
         <w:rPr>
           <w:lang w:val="en-GB"/>
         </w:rPr>
         <w:t>Mdunyelwa</w:t>
       </w:r>
-      <w:proofErr w:type="spellEnd"/>
       <w:r>
         <w:rPr>
           <w:lang w:val="en-GB"/>
@@ -7588,7 +7811,6 @@
           <w:noProof/>
           <w:lang w:val="en-GB"/>
         </w:rPr>
-        <w:lastRenderedPageBreak/>
         <w:drawing>
           <wp:inline distT="0" distB="0" distL="0" distR="0" wp14:anchorId="2F0F5433" wp14:editId="581B4D00">
             <wp:extent cx="5727700" cy="2829560"/>
@@ -7644,8 +7866,6 @@
           <w:szCs w:val="24"/>
         </w:rPr>
       </w:pPr>
-      <w:bookmarkStart w:id="4" w:name="_GoBack"/>
-      <w:bookmarkEnd w:id="4"/>
       <w:r>
         <w:rPr>
           <w:rFonts w:asciiTheme="minorHAnsi" w:hAnsiTheme="minorHAnsi" w:cstheme="minorHAnsi"/>
@@ -7798,7 +8018,6 @@
       </w:pPr>
       <w:proofErr w:type="gramStart"/>
       <w:r>
-        <w:lastRenderedPageBreak/>
         <w:t>1.6  Risk</w:t>
       </w:r>
       <w:proofErr w:type="gramEnd"/>
@@ -8045,6 +8264,7 @@
           <w:color w:val="00B0F0"/>
           <w:lang w:val="en-GB"/>
         </w:rPr>
+        <w:lastRenderedPageBreak/>
         <w:t>Transferable risks:</w:t>
       </w:r>
       <w:r>
@@ -8092,7 +8312,6 @@
           <w:color w:val="00B0F0"/>
           <w:lang w:val="en-GB"/>
         </w:rPr>
-        <w:lastRenderedPageBreak/>
         <w:t>Identify (at least) 4 risks to your project.  If you have time, add more, since the more you are able to identify at the start, the better you can plan for things to go wrong (and they usually do).  For each risk, state which type of risk it is and how you will treat/handle the risk.</w:t>
       </w:r>
     </w:p>
@@ -8432,6 +8651,7 @@
           <w:b/>
           <w:lang w:val="en-GB"/>
         </w:rPr>
+        <w:lastRenderedPageBreak/>
         <w:t xml:space="preserve">Figure </w:t>
       </w:r>
       <w:r>
@@ -8459,13 +8679,7 @@
         <w:rPr>
           <w:lang w:val="en-GB"/>
         </w:rPr>
-        <w:t xml:space="preserve">: </w:t>
-      </w:r>
-      <w:r>
-        <w:rPr>
-          <w:lang w:val="en-GB"/>
-        </w:rPr>
-        <w:t>This ZenHub board provides a visual overview of task assignments and progress for each team member within a given sprint.</w:t>
+        <w:t>: This ZenHub board provides a visual overview of task assignments and progress for each team member within a given sprint.</w:t>
       </w:r>
     </w:p>
     <w:p>
@@ -8965,7 +9179,6 @@
         <w:rPr>
           <w:highlight w:val="yellow"/>
         </w:rPr>
-        <w:lastRenderedPageBreak/>
         <w:t xml:space="preserve">World Bank Climate Change Knowledge Portal. (n.d.). </w:t>
       </w:r>
       <w:r>
@@ -10180,7 +10393,7 @@
   <w:abstractNum w:abstractNumId="8" w15:restartNumberingAfterBreak="0">
     <w:nsid w:val="22FE1085"/>
     <w:multiLevelType w:val="hybridMultilevel"/>
-    <w:tmpl w:val="F0F4610A"/>
+    <w:tmpl w:val="75827652"/>
     <w:lvl w:ilvl="0" w:tplc="1C09000B">
       <w:start w:val="1"/>
       <w:numFmt w:val="bullet"/>
@@ -13538,7 +13751,7 @@
 </file>
 
 <file path=customXml/itemProps1.xml><?xml version="1.0" encoding="utf-8"?>
-<ds:datastoreItem xmlns:ds="http://schemas.openxmlformats.org/officeDocument/2006/customXml" ds:itemID="{D6BDDB9F-D184-44B6-8858-3F47E3E97388}">
+<ds:datastoreItem xmlns:ds="http://schemas.openxmlformats.org/officeDocument/2006/customXml" ds:itemID="{E0A0ACC0-441E-4D2E-BFB8-33BFB3CEAF5F}">
   <ds:schemaRefs>
     <ds:schemaRef ds:uri="http://schemas.openxmlformats.org/officeDocument/2006/bibliography"/>
   </ds:schemaRefs>

--- a/Documentation/The Ripple Effect - BUSINESS CASE.docx
+++ b/Documentation/The Ripple Effect - BUSINESS CASE.docx
@@ -1,6 +1,6 @@
 
 <file path=word/document.xml><?xml version="1.0" encoding="utf-8"?>
-<w:document xmlns:wpc="http://schemas.microsoft.com/office/word/2010/wordprocessingCanvas" xmlns:cx="http://schemas.microsoft.com/office/drawing/2014/chartex" xmlns:cx1="http://schemas.microsoft.com/office/drawing/2015/9/8/chartex" xmlns:cx2="http://schemas.microsoft.com/office/drawing/2015/10/21/chartex" xmlns:cx3="http://schemas.microsoft.com/office/drawing/2016/5/9/chartex" xmlns:cx4="http://schemas.microsoft.com/office/drawing/2016/5/10/chartex" xmlns:cx5="http://schemas.microsoft.com/office/drawing/2016/5/11/chartex" xmlns:cx6="http://schemas.microsoft.com/office/drawing/2016/5/12/chartex" xmlns:cx7="http://schemas.microsoft.com/office/drawing/2016/5/13/chartex" xmlns:cx8="http://schemas.microsoft.com/office/drawing/2016/5/14/chartex" xmlns:mc="http://schemas.openxmlformats.org/markup-compatibility/2006" xmlns:aink="http://schemas.microsoft.com/office/drawing/2016/ink" xmlns:am3d="http://schemas.microsoft.com/office/drawing/2017/model3d" xmlns:o="urn:schemas-microsoft-com:office:office" xmlns:r="http://schemas.openxmlformats.org/officeDocument/2006/relationships" xmlns:m="http://schemas.openxmlformats.org/officeDocument/2006/math" xmlns:v="urn:schemas-microsoft-com:vml" xmlns:wp14="http://schemas.microsoft.com/office/word/2010/wordprocessingDrawing" xmlns:wp="http://schemas.openxmlformats.org/drawingml/2006/wordprocessingDrawing" xmlns:w10="urn:schemas-microsoft-com:office:word" xmlns:w="http://schemas.openxmlformats.org/wordprocessingml/2006/main" xmlns:w14="http://schemas.microsoft.com/office/word/2010/wordml" xmlns:w15="http://schemas.microsoft.com/office/word/2012/wordml" xmlns:w16cid="http://schemas.microsoft.com/office/word/2016/wordml/cid" xmlns:w16se="http://schemas.microsoft.com/office/word/2015/wordml/symex" xmlns:wpg="http://schemas.microsoft.com/office/word/2010/wordprocessingGroup" xmlns:wpi="http://schemas.microsoft.com/office/word/2010/wordprocessingInk" xmlns:wne="http://schemas.microsoft.com/office/word/2006/wordml" xmlns:wps="http://schemas.microsoft.com/office/word/2010/wordprocessingShape" mc:Ignorable="w14 w15 w16se w16cid wp14">
+<w:document xmlns:wpc="http://schemas.microsoft.com/office/word/2010/wordprocessingCanvas" xmlns:cx="http://schemas.microsoft.com/office/drawing/2014/chartex" xmlns:cx1="http://schemas.microsoft.com/office/drawing/2015/9/8/chartex" xmlns:cx2="http://schemas.microsoft.com/office/drawing/2015/10/21/chartex" xmlns:cx3="http://schemas.microsoft.com/office/drawing/2016/5/9/chartex" xmlns:cx4="http://schemas.microsoft.com/office/drawing/2016/5/10/chartex" xmlns:cx5="http://schemas.microsoft.com/office/drawing/2016/5/11/chartex" xmlns:cx6="http://schemas.microsoft.com/office/drawing/2016/5/12/chartex" xmlns:cx7="http://schemas.microsoft.com/office/drawing/2016/5/13/chartex" xmlns:cx8="http://schemas.microsoft.com/office/drawing/2016/5/14/chartex" xmlns:mc="http://schemas.openxmlformats.org/markup-compatibility/2006" xmlns:aink="http://schemas.microsoft.com/office/drawing/2016/ink" xmlns:am3d="http://schemas.microsoft.com/office/drawing/2017/model3d" xmlns:o="urn:schemas-microsoft-com:office:office" xmlns:oel="http://schemas.microsoft.com/office/2019/extlst" xmlns:r="http://schemas.openxmlformats.org/officeDocument/2006/relationships" xmlns:m="http://schemas.openxmlformats.org/officeDocument/2006/math" xmlns:v="urn:schemas-microsoft-com:vml" xmlns:wp14="http://schemas.microsoft.com/office/word/2010/wordprocessingDrawing" xmlns:wp="http://schemas.openxmlformats.org/drawingml/2006/wordprocessingDrawing" xmlns:w10="urn:schemas-microsoft-com:office:word" xmlns:w="http://schemas.openxmlformats.org/wordprocessingml/2006/main" xmlns:w14="http://schemas.microsoft.com/office/word/2010/wordml" xmlns:w15="http://schemas.microsoft.com/office/word/2012/wordml" xmlns:w16cex="http://schemas.microsoft.com/office/word/2018/wordml/cex" xmlns:w16cid="http://schemas.microsoft.com/office/word/2016/wordml/cid" xmlns:w16="http://schemas.microsoft.com/office/word/2018/wordml" xmlns:w16du="http://schemas.microsoft.com/office/word/2023/wordml/word16du" xmlns:w16sdtdh="http://schemas.microsoft.com/office/word/2020/wordml/sdtdatahash" xmlns:w16sdtfl="http://schemas.microsoft.com/office/word/2024/wordml/sdtformatlock" xmlns:w16se="http://schemas.microsoft.com/office/word/2015/wordml/symex" xmlns:wpg="http://schemas.microsoft.com/office/word/2010/wordprocessingGroup" xmlns:wpi="http://schemas.microsoft.com/office/word/2010/wordprocessingInk" xmlns:wne="http://schemas.microsoft.com/office/word/2006/wordml" xmlns:wps="http://schemas.microsoft.com/office/word/2010/wordprocessingShape" mc:Ignorable="w14 w15 w16se w16cid w16 w16cex w16sdtdh w16sdtfl w16du wp14">
   <w:body>
     <w:p>
       <w:pPr>
@@ -819,13 +819,8 @@
       <w:pPr>
         <w:pStyle w:val="subtitle"/>
       </w:pPr>
-      <w:proofErr w:type="gramStart"/>
-      <w:r>
-        <w:t>1.2  Project</w:t>
-      </w:r>
-      <w:proofErr w:type="gramEnd"/>
-      <w:r>
-        <w:t xml:space="preserve"> objectives</w:t>
+      <w:r>
+        <w:t>1.2  Project objectives</w:t>
       </w:r>
     </w:p>
     <w:p>
@@ -1301,8 +1296,6 @@
         </w:rPr>
         <w:t xml:space="preserve">, not only just digitalizing pool care but also </w:t>
       </w:r>
-      <w:bookmarkStart w:id="0" w:name="_GoBack"/>
-      <w:bookmarkEnd w:id="0"/>
       <w:r>
         <w:rPr>
           <w:lang w:val="en-GB"/>
@@ -1714,13 +1707,8 @@
       <w:pPr>
         <w:pStyle w:val="subtitle"/>
       </w:pPr>
-      <w:proofErr w:type="gramStart"/>
-      <w:r>
-        <w:t>1.3  Problem</w:t>
-      </w:r>
-      <w:proofErr w:type="gramEnd"/>
-      <w:r>
-        <w:t xml:space="preserve"> background</w:t>
+      <w:r>
+        <w:t>1.3  Problem background</w:t>
       </w:r>
     </w:p>
     <w:p>
@@ -1819,268 +1807,225 @@
         </w:rPr>
         <w:t>(</w:t>
       </w:r>
-      <w:proofErr w:type="spellStart"/>
       <w:r>
         <w:rPr>
           <w:i/>
           <w:iCs/>
         </w:rPr>
-        <w:t>Econsultancy</w:t>
-      </w:r>
-      <w:proofErr w:type="spellEnd"/>
+        <w:t>Econsultancy, 2022; Wuppertal Institute, 2015</w:t>
+      </w:r>
       <w:r>
         <w:rPr>
           <w:i/>
           <w:iCs/>
         </w:rPr>
-        <w:t>, 2022; Wuppertal Institute, 2015</w:t>
+        <w:t>)</w:t>
+      </w:r>
+      <w:r>
+        <w:t xml:space="preserve"> Studies in Cape Town confirm that homes with pools use more water, based on research across thousands of households</w:t>
       </w:r>
       <w:r>
         <w:rPr>
           <w:i/>
           <w:iCs/>
         </w:rPr>
-        <w:t>)</w:t>
-      </w:r>
-      <w:r>
-        <w:t xml:space="preserve"> Studies in Cape Town confirm that homes with pools use more water, based on research across thousands of households</w:t>
+        <w:t>. (</w:t>
       </w:r>
       <w:r>
         <w:rPr>
           <w:i/>
           <w:iCs/>
         </w:rPr>
-        <w:t>. (</w:t>
-      </w:r>
-      <w:proofErr w:type="spellStart"/>
+        <w:t>Musango &amp; Peter, 2012; Du Plessis &amp; Jacobs, 2015</w:t>
+      </w:r>
       <w:r>
         <w:rPr>
           <w:i/>
           <w:iCs/>
         </w:rPr>
-        <w:t>Musango</w:t>
-      </w:r>
-      <w:proofErr w:type="spellEnd"/>
+        <w:t>)</w:t>
+      </w:r>
+    </w:p>
+    <w:p>
+      <w:pPr>
+        <w:spacing w:after="200" w:line="276" w:lineRule="auto"/>
+      </w:pPr>
+      <w:r>
+        <w:t xml:space="preserve">In South African metros, municipal restrictions during droughts often target discretionary uses. For example, the City of Cape Town’s restrictions historically required non-permeable covers for topping up and limited filling from municipal supply, reflecting policy levers that directly affect pool owners and service providers. Water scarcity policies further complicate maintenance. Many municipalities impose restrictions on topping up pools, particularly during droughts, limiting owners’ ability to dilute concentrated chemicals or replace evaporated water </w:t>
+      </w:r>
       <w:r>
         <w:rPr>
           <w:i/>
           <w:iCs/>
         </w:rPr>
-        <w:t xml:space="preserve"> &amp; Peter, 2012; Du Plessis &amp; Jacobs, 2015</w:t>
-      </w:r>
-      <w:r>
+        <w:t>(Department of Water and Sanitation [DWS], 2023)</w:t>
+      </w:r>
+      <w:r>
+        <w:t>. Not being able to adhere to these regulations not only wastes water but can also lead to financial penalties or fines.</w:t>
+      </w:r>
+    </w:p>
+    <w:p>
+      <w:pPr>
+        <w:spacing w:after="200" w:line="276" w:lineRule="auto"/>
         <w:rPr>
           <w:i/>
           <w:iCs/>
         </w:rPr>
-        <w:t>)</w:t>
-      </w:r>
-    </w:p>
-    <w:p>
-      <w:pPr>
-        <w:spacing w:after="200" w:line="276" w:lineRule="auto"/>
-      </w:pPr>
-      <w:r>
-        <w:t xml:space="preserve">In South African metros, municipal restrictions during droughts often target discretionary uses. For example, the City of Cape Town’s restrictions historically required non-permeable covers for topping up and limited filling from municipal supply, reflecting policy levers that directly affect pool owners and service providers. Water scarcity policies further complicate maintenance. Many municipalities impose restrictions on topping up pools, particularly during droughts, limiting owners’ ability to dilute concentrated chemicals or replace evaporated water </w:t>
+      </w:pPr>
+      <w:r>
+        <w:lastRenderedPageBreak/>
+        <w:t xml:space="preserve">Unreliable electricity is a challenge in South Africa. Load shedding interrupts pool pump schedules, which affects water circulation and disinfection. This can cause algae to grow and strain equipment when the power comes back. Pool pumps also use a lot of electricity. Each pump uses about 2,600 kWh per year, adding up to around 1.84 TWh nationwide. </w:t>
+      </w:r>
+      <w:r>
+        <w:t>(</w:t>
       </w:r>
       <w:r>
         <w:rPr>
           <w:i/>
           <w:iCs/>
         </w:rPr>
-        <w:t>(Department of Water and Sanitation [DWS], 2023)</w:t>
-      </w:r>
-      <w:r>
-        <w:t>. Not being able to adhere to these regulations not only wastes water but can also lead to financial penalties or fines.</w:t>
-      </w:r>
-    </w:p>
-    <w:p>
-      <w:pPr>
-        <w:spacing w:after="200" w:line="276" w:lineRule="auto"/>
+        <w:t>Wuppertal Institute, 2015</w:t>
+      </w:r>
+      <w:r>
         <w:rPr>
           <w:i/>
           <w:iCs/>
         </w:rPr>
-      </w:pPr>
-      <w:r>
-        <w:lastRenderedPageBreak/>
-        <w:t xml:space="preserve">Unreliable electricity is a challenge in South Africa. Load shedding interrupts pool pump schedules, which affects water circulation and disinfection. This can cause algae to grow and strain equipment when the power comes back. Pool pumps also use a lot of electricity. Each pump uses about 2,600 kWh per year, adding up to around 1.84 TWh nationwide. </w:t>
-      </w:r>
-      <w:r>
-        <w:t>(</w:t>
+        <w:t>)</w:t>
       </w:r>
       <w:r>
         <w:rPr>
           <w:i/>
           <w:iCs/>
         </w:rPr>
-        <w:t>Wuppertal Institute, 2015</w:t>
+        <w:t xml:space="preserve">. </w:t>
+      </w:r>
+      <w:r>
+        <w:t xml:space="preserve"> Making pumps more efficient can save money and ease pressure on the power grid. Load shedding also reduces chemical distribution, allowing contaminants to accumulate. If pumps are not restarted promptly or properly after power is restored, water quality deteriorates, increasing the risk of pathogen growth such as E. coli and Cryptosporidium, which are harmful to swimmers </w:t>
       </w:r>
       <w:r>
         <w:rPr>
           <w:i/>
           <w:iCs/>
         </w:rPr>
-        <w:t>)</w:t>
+        <w:t>(</w:t>
       </w:r>
       <w:r>
         <w:rPr>
           <w:i/>
           <w:iCs/>
         </w:rPr>
-        <w:t xml:space="preserve">. </w:t>
-      </w:r>
-      <w:r>
-        <w:t xml:space="preserve"> Making pumps more efficient can save money and ease pressure on the power grid. Load shedding also reduces chemical distribution, allowing contaminants to accumulate. If pumps are not restarted promptly or properly after power is restored, water quality deteriorates, increasing the risk of pathogen growth such as E. coli and Cryptosporidium, which are harmful to swimmers </w:t>
+        <w:t>Centers for Disease Control and Prevention, 2024</w:t>
       </w:r>
       <w:r>
         <w:rPr>
           <w:i/>
           <w:iCs/>
         </w:rPr>
-        <w:t>(</w:t>
-      </w:r>
-      <w:proofErr w:type="spellStart"/>
-      <w:r>
+        <w:t xml:space="preserve">). </w:t>
+      </w:r>
+    </w:p>
+    <w:p>
+      <w:pPr>
+        <w:spacing w:after="200" w:line="276" w:lineRule="auto"/>
         <w:rPr>
           <w:i/>
           <w:iCs/>
         </w:rPr>
-        <w:t>Centers</w:t>
-      </w:r>
-      <w:proofErr w:type="spellEnd"/>
+      </w:pPr>
+      <w:r>
+        <w:t xml:space="preserve">The health and safety dimension requires a disciplined approach to water chemistry. International public-health guidance, used globally by operators and many residential guides, recommends maintaining free chlorine at 1-2+ ppm depending on cyanuric acid and pH between 7.0-7.8 to control pathogens and protect bathers and equipment, reinforcing the value of guided testing, calculators, and reminders for non-expert users </w:t>
+      </w:r>
       <w:r>
         <w:rPr>
           <w:i/>
           <w:iCs/>
         </w:rPr>
-        <w:t xml:space="preserve"> for Disease Control and Prevention, 2024</w:t>
-      </w:r>
-      <w:r>
+        <w:t xml:space="preserve">(Centers for Disease Control and Prevention, 2024). </w:t>
+      </w:r>
+    </w:p>
+    <w:p>
+      <w:pPr>
+        <w:spacing w:after="200" w:line="276" w:lineRule="auto"/>
+      </w:pPr>
+      <w:r>
+        <w:t>New pool owners are often surprised by how technical pool maintenance can be. To keep water safe, you need to check pH, chlorine, alkalinity, and calcium hardness regularly. These steps help stop germs from spreading, protect your equipment, and keep swimming safe. For instance, if the pH is not between 7.2 and 7.8, chlorine is less effective, algae can grow, and pumps or metal parts might corrode.</w:t>
+      </w:r>
+    </w:p>
+    <w:p>
+      <w:pPr>
+        <w:spacing w:after="200" w:line="276" w:lineRule="auto"/>
+      </w:pPr>
+      <w:r>
+        <w:t xml:space="preserve">Most pool owners find it hard to figure out how much of each chemical to use, especially if their pool size changes or they add water often. Small mistakes, like missing a chlorine dose or not checking pH, can quickly turn into bigger problems. Algae is an obvious sign of poor maintenance. It makes the water green and cloudy, clogs filters, requires more cleaning, and can even damage pool </w:t>
+      </w:r>
+      <w:r>
+        <w:t>surface</w:t>
+      </w:r>
+      <w:r>
+        <w:t xml:space="preserve"> over time.</w:t>
+      </w:r>
+    </w:p>
+    <w:p>
+      <w:pPr>
+        <w:spacing w:after="200" w:line="276" w:lineRule="auto"/>
+      </w:pPr>
+      <w:r>
+        <w:t>Not knowing enough about pool care can also lead to equipment damage and extra costs. Using too much chlorine can corrode pumps, heaters, and liners. Too little chlorine lets algae and bacteria grow, which means you might need more chemicals or professional help. These problems show that poor pool maintenance can waste water, increase costs, create safety risks, and damage pools. That’s why clear guidance and simple maintenance systems matter.</w:t>
+      </w:r>
+    </w:p>
+    <w:p>
+      <w:pPr>
+        <w:spacing w:after="200" w:line="276" w:lineRule="auto"/>
+      </w:pPr>
+      <w:r>
+        <w:t>In South Africa, pool maintenance usually happens in two ways. Homeowners do it themselves or hire professionals. Both options depend on getting the right chemicals, equipment, and services like cleaning or repairs. But the market for these products and services is very scattered.</w:t>
+      </w:r>
+    </w:p>
+    <w:p>
+      <w:pPr>
+        <w:spacing w:after="200" w:line="276" w:lineRule="auto"/>
+      </w:pPr>
+      <w:r>
+        <w:t xml:space="preserve">Homeowners often struggle to find reliable suppliers or service providers. There are company websites, Facebook Marketplace, local directories, and small business apps, but </w:t>
+      </w:r>
+      <w:r>
+        <w:lastRenderedPageBreak/>
+        <w:t xml:space="preserve">these are all separate, so people have to search and check providers themselves. There is not much transparency, prices vary, and it’s hard to know if the service will be good. </w:t>
+      </w:r>
+    </w:p>
+    <w:p>
+      <w:pPr>
+        <w:spacing w:after="200" w:line="276" w:lineRule="auto"/>
+      </w:pPr>
+      <w:r>
+        <w:t>As illustrated in the project proposal, the core problem isn't a scarcity of pool maintenance services, but the inefficiency created by a decentralized market</w:t>
+      </w:r>
+      <w:r>
+        <w:t xml:space="preserve">. In South Africa, </w:t>
+      </w:r>
+      <w:bookmarkStart w:id="0" w:name="_Hlk207023184"/>
+      <w:r>
+        <w:t>there isn’t one platform that covers everything, from DIY water testing and advice to booking trusted service providers. A digital, all-in-one solution would help homeowners track chemical levels, plan maintenance, and book professionals easily. For businesses, it would provide a clear marketplace, help them find more customers, and make managing work and supplies simpler.</w:t>
+      </w:r>
+      <w:bookmarkEnd w:id="0"/>
+    </w:p>
+    <w:p>
+      <w:pPr>
+        <w:spacing w:after="200" w:line="276" w:lineRule="auto"/>
         <w:rPr>
           <w:i/>
           <w:iCs/>
         </w:rPr>
-        <w:t xml:space="preserve">). </w:t>
-      </w:r>
-    </w:p>
-    <w:p>
-      <w:pPr>
-        <w:spacing w:after="200" w:line="276" w:lineRule="auto"/>
+      </w:pPr>
+      <w:r>
+        <w:t xml:space="preserve">By combining these elements, such a system could address multiple local challenges simultaneously, including reducing water and chemical waste, lowering operational costs, improving compliance with municipal regulations, and ensuring consistent, reliable service. This aligns with global trends in digital service marketplaces, which demonstrate that centralized platforms improve both user experience and business efficiency </w:t>
+      </w:r>
+      <w:r>
         <w:rPr>
           <w:i/>
           <w:iCs/>
         </w:rPr>
-      </w:pPr>
-      <w:r>
-        <w:t xml:space="preserve">The health and safety dimension requires a disciplined approach to water chemistry. International public-health guidance, used globally by operators and many residential guides, recommends maintaining free chlorine at 1-2+ ppm depending on cyanuric acid and pH between 7.0-7.8 to control pathogens and protect bathers and equipment, reinforcing the value of guided testing, calculators, and reminders for non-expert users </w:t>
-      </w:r>
-      <w:r>
-        <w:rPr>
-          <w:i/>
-          <w:iCs/>
-        </w:rPr>
-        <w:t>(</w:t>
-      </w:r>
-      <w:proofErr w:type="spellStart"/>
-      <w:r>
-        <w:rPr>
-          <w:i/>
-          <w:iCs/>
-        </w:rPr>
-        <w:t>Centers</w:t>
-      </w:r>
-      <w:proofErr w:type="spellEnd"/>
-      <w:r>
-        <w:rPr>
-          <w:i/>
-          <w:iCs/>
-        </w:rPr>
-        <w:t xml:space="preserve"> for Disease Control and Prevention, 2024). </w:t>
-      </w:r>
-    </w:p>
-    <w:p>
-      <w:pPr>
-        <w:spacing w:after="200" w:line="276" w:lineRule="auto"/>
-      </w:pPr>
-      <w:r>
-        <w:t>New pool owners are often surprised by how technical pool maintenance can be. To keep water safe, you need to check pH, chlorine, alkalinity, and calcium hardness regularly. These steps help stop germs from spreading, protect your equipment, and keep swimming safe. For instance, if the pH is not between 7.2 and 7.8, chlorine is less effective, algae can grow, and pumps or metal parts might corrode.</w:t>
-      </w:r>
-    </w:p>
-    <w:p>
-      <w:pPr>
-        <w:spacing w:after="200" w:line="276" w:lineRule="auto"/>
-      </w:pPr>
-      <w:r>
-        <w:t xml:space="preserve">Most pool owners find it hard to figure out how much of each chemical to use, especially if their pool size changes or they add water often. Small mistakes, like missing a chlorine dose or not checking pH, can quickly turn into bigger problems. Algae is an obvious sign of poor maintenance. It makes the water green and cloudy, clogs filters, requires more cleaning, and can even damage pool </w:t>
-      </w:r>
-      <w:r>
-        <w:t>surface</w:t>
-      </w:r>
-      <w:r>
-        <w:t xml:space="preserve"> over time.</w:t>
-      </w:r>
-    </w:p>
-    <w:p>
-      <w:pPr>
-        <w:spacing w:after="200" w:line="276" w:lineRule="auto"/>
-      </w:pPr>
-      <w:r>
-        <w:t>Not knowing enough about pool care can also lead to equipment damage and extra costs. Using too much chlorine can corrode pumps, heaters, and liners. Too little chlorine lets algae and bacteria grow, which means you might need more chemicals or professional help. These problems show that poor pool maintenance can waste water, increase costs, create safety risks, and damage pools. That’s why clear guidance and simple maintenance systems matter.</w:t>
-      </w:r>
-    </w:p>
-    <w:p>
-      <w:pPr>
-        <w:spacing w:after="200" w:line="276" w:lineRule="auto"/>
-      </w:pPr>
-      <w:r>
-        <w:t>In South Africa, pool maintenance usually happens in two ways. Homeowners do it themselves or hire professionals. Both options depend on getting the right chemicals, equipment, and services like cleaning or repairs. But the market for these products and services is very scattered.</w:t>
-      </w:r>
-    </w:p>
-    <w:p>
-      <w:pPr>
-        <w:spacing w:after="200" w:line="276" w:lineRule="auto"/>
-      </w:pPr>
-      <w:r>
-        <w:t xml:space="preserve">Homeowners often struggle to find reliable suppliers or service providers. There are company websites, Facebook Marketplace, local directories, and small business apps, but </w:t>
-      </w:r>
-      <w:r>
-        <w:lastRenderedPageBreak/>
-        <w:t xml:space="preserve">these are all separate, so people have to search and check providers themselves. There is not much transparency, prices vary, and it’s hard to know if the service will be good. </w:t>
-      </w:r>
-    </w:p>
-    <w:p>
-      <w:pPr>
-        <w:spacing w:after="200" w:line="276" w:lineRule="auto"/>
-      </w:pPr>
-      <w:r>
-        <w:t>As illustrated in the project proposal, the core problem isn't a scarcity of pool maintenance services, but the inefficiency created by a decentralized market</w:t>
-      </w:r>
-      <w:r>
-        <w:t xml:space="preserve">. In South Africa, </w:t>
-      </w:r>
-      <w:bookmarkStart w:id="1" w:name="_Hlk207023184"/>
-      <w:r>
-        <w:t>there isn’t one platform that covers everything, from DIY water testing and advice to booking trusted service providers. A digital, all-in-one solution would help homeowners track chemical levels, plan maintenance, and book professionals easily. For businesses, it would provide a clear marketplace, help them find more customers, and make managing work and supplies simpler.</w:t>
-      </w:r>
-      <w:bookmarkEnd w:id="1"/>
-    </w:p>
-    <w:p>
-      <w:pPr>
-        <w:spacing w:after="200" w:line="276" w:lineRule="auto"/>
-        <w:rPr>
-          <w:i/>
-          <w:iCs/>
-        </w:rPr>
-      </w:pPr>
-      <w:r>
-        <w:t xml:space="preserve">By combining these elements, such a system could address multiple local challenges simultaneously, including reducing water and chemical waste, lowering operational costs, improving compliance with municipal regulations, and ensuring consistent, reliable service. This aligns with global trends in digital service marketplaces, which demonstrate that centralized platforms improve both user experience and business efficiency </w:t>
-      </w:r>
-      <w:r>
-        <w:rPr>
-          <w:i/>
-          <w:iCs/>
-        </w:rPr>
         <w:t xml:space="preserve">(Lee &amp; Kim, 2019; Patel et al., 2021). </w:t>
       </w:r>
     </w:p>
@@ -2112,13 +2057,8 @@
       <w:pPr>
         <w:pStyle w:val="subtitle"/>
       </w:pPr>
-      <w:proofErr w:type="gramStart"/>
-      <w:r>
-        <w:t>1.4  Related</w:t>
-      </w:r>
-      <w:proofErr w:type="gramEnd"/>
-      <w:r>
-        <w:t xml:space="preserve"> systems analysis</w:t>
+      <w:r>
+        <w:t>1.4  Related systems analysis</w:t>
       </w:r>
     </w:p>
     <w:p>
@@ -2344,7 +2284,7 @@
         <mc:AlternateContent>
           <mc:Choice Requires="wpg">
             <w:drawing>
-              <wp:inline distT="0" distB="0" distL="0" distR="0" wp14:anchorId="33451930" wp14:editId="7B4F19A4">
+              <wp:inline distT="0" distB="0" distL="0" distR="0" wp14:anchorId="33451930" wp14:editId="4B8A47EE">
                 <wp:extent cx="5439266" cy="4260916"/>
                 <wp:effectExtent l="0" t="0" r="0" b="6350"/>
                 <wp:docPr id="3" name="Group 3"/>
@@ -2465,7 +2405,7 @@
           </mc:Choice>
           <mc:Fallback>
             <w:pict>
-              <v:group w14:anchorId="33451930" id="Group 3" o:spid="_x0000_s1026" style="width:428.3pt;height:335.5pt;mso-position-horizontal-relative:char;mso-position-vertical-relative:line" coordsize="57277,45269" o:gfxdata="UEsDBBQABgAIAAAAIQArENvACgEAABQCAAATAAAAW0NvbnRlbnRfVHlwZXNdLnhtbJSRzU7DMBCE&#10;70i8g+UrShx6QAg16YGUIyBUHmBlbxKX+EdeE9q3x07ppSJIHO3dmW/GXm8OZmQTBtLO1vy2rDhD&#10;K53Stq/5++6puOeMIlgFo7NY8yMS3zTXV+vd0SOxpLZU8yFG/yAEyQENUOk82jTpXDAQ0zH0woP8&#10;gB7FqqruhHQ2oo1FzB68WbfYwecY2faQrk9JAo7E2eNpMbNqDt6PWkJMScVk1QWl+CGUSTnv0KA9&#10;3aQYXPxKyJNlwLJu7/sLnTa52d5jn1Ev6TWDVsheIcRnMCm5UIEErlzrZPk3NvcyVLiu0xLLNtB2&#10;Vp1rLHkr92UDTv81b5PsDaezu5j/tPkGAAD//wMAUEsDBBQABgAIAAAAIQA4/SH/1gAAAJQBAAAL&#10;AAAAX3JlbHMvLnJlbHOkkMFqwzAMhu+DvYPRfXGawxijTi+j0GvpHsDYimMaW0Yy2fr2M4PBMnrb&#10;Ub/Q94l/f/hMi1qRJVI2sOt6UJgd+ZiDgffL8ekFlFSbvV0oo4EbChzGx4f9GRdb25HMsYhqlCwG&#10;5lrLq9biZkxWOiqY22YiTra2kYMu1l1tQD30/bPm3wwYN0x18gb45AdQl1tp5j/sFB2T0FQ7R0nT&#10;NEV3j6o9feQzro1iOWA14Fm+Q8a1a8+Bvu/d/dMb2JY5uiPbhG/ktn4cqGU/er3pcvwCAAD//wMA&#10;UEsDBBQABgAIAAAAIQATYyMY6QMAAOwIAAAOAAAAZHJzL2Uyb0RvYy54bWycVm1v4zYM/j5g/0Hw&#10;99QvdeLGaHrIJW1xQHEXrB36WZHlWDhZ0iSlSW/bfx8p20nTFlt3H+qS1AvJhw+pXH7at5I8ceuE&#10;VrMoPUsiwhXTlVCbWfT7w83oIiLOU1VRqRWfRc/cRZ+ufv3lcmdKnulGy4pbApcoV+7MLGq8N2Uc&#10;O9bwlrozbbiCxVrblnpQ7SauLN3B7a2MsySZxDttK2M1486BddktRlfh/rrmzH+ra8c9kbMIYvPh&#10;a8N3jd/46pKWG0tNI1gfBv2JKFoqFDg9XLWknpKtFW+uagWz2unanzHdxrquBeMhB8gmTV5lc2v1&#10;1oRcNuVuYw4wAbSvcPrpa9nXp5UloppF5xFRtIUSBa/kHKHZmU0JO26tuTcr2xs2nYbZ7mvb4n/I&#10;g+wDqM8HUPneEwbGcX4+zSaTiDBYy7NJMk0nHeysgdq8Ocea6+FkkRVFAlULJ8fZZJqO8WQ8OI4x&#10;vkM4RrAS/nqUQHqD0n+zCU75reVRf0n7oTtaar9vzQgKaqgXayGFfw7khNJhUOppJdjKdsoR8HQA&#10;HFbRKQFDxR0Ddj4KWRGqREulI0IR33BSCw7Gv8hCUuchzSX3VvitQ0TQC17cuaEIw51m3x1RetFQ&#10;teFzZ6AVoEEDfqfbY1RPYlxLYW6ElFhalHs0ILBXtHsH0I7SS822LVe+61HLJQCjlWuEcRGxJW/X&#10;HChnv1SQM4P54IF3xgrlQxMBde6cR+9IotBGf2YX8ySZZp9Hi3GyGOVJcT2aT/NiVCTXRZ7kF+ki&#10;XfyNp9O83DoO6VO5NKIPHaxvgn+3Z/rp0nVj6GryRMPs6IgHAQUCDiECFxEhjNV5yz1rUKwBvN8A&#10;8O7MYSEgfQQXcXfQV3jiQ5100g/ZdFwUp/0AhbfO33LdEhQAYIghIEqfANAummELpHEMIIigYsvD&#10;IHZDyUH7GG44ht8bYfcNNRxCwGuP1M8G6j9ggT/rPcmQmP0mnDXE78HcExbt/wpUfgSj40wYPC/h&#10;ys7TNA/j/jA9/idaUGAtRTX0BcK4kLZjx64Rnvej6WSXVFhcpfFUBz9aYG4NCaHk9+t9n/1aV8+Q&#10;vNVQPBh8zrAbAY7uoOVX1MLLBEZ4bf03+NRS72aR7qWINNr+eM+O+6GIsBqRHbx0s8j9saU45OQX&#10;BeWdpjkgQ3xQ8nGRgWJfrqxfrqhtu9DQENC4EF0Qcb+Xg1hb3T4CG+boFZaoYuB7FvlBXHjQYAEe&#10;dcbn8yB3s/NO3RuYuGmgLAL8sH+k1vRk9sCVr3ogFC1fcbrb28E933pdi0B4BLhDtccdyB2k8KSC&#10;dPJmv9TDruOPlKt/AAAA//8DAFBLAwQUAAYACAAAACEAN53BGLoAAAAhAQAAGQAAAGRycy9fcmVs&#10;cy9lMm9Eb2MueG1sLnJlbHOEj8sKwjAQRfeC/xBmb9O6EJGmbkRwK/UDhmSaRpsHSRT79wbcKAgu&#10;517uOUy7f9qJPSgm452ApqqBkZNeGacFXPrjagssZXQKJ+9IwEwJ9t1y0Z5pwlxGaTQhsUJxScCY&#10;c9hxnuRIFlPlA7nSDD5azOWMmgeUN9TE13W94fGTAd0Xk52UgHhSDbB+DsX8n+2HwUg6eHm35PIP&#10;BTe2uAsQo6YswJIy+A6b6ho08K7lX491LwAAAP//AwBQSwMEFAAGAAgAAAAhACEya2XdAAAABQEA&#10;AA8AAABkcnMvZG93bnJldi54bWxMj0FrwkAQhe+F/odlCr3VTSymErMREduTCNVC8TZmxySYnQ3Z&#10;NYn/3m0v7WXg8R7vfZMtR9OInjpXW1YQTyIQxIXVNZcKvg7vL3MQziNrbCyTghs5WOaPDxmm2g78&#10;Sf3elyKUsEtRQeV9m0rpiooMuoltiYN3tp1BH2RXSt3hEMpNI6dRlEiDNYeFCltaV1Rc9lej4GPA&#10;YfUab/rt5by+HQ+z3fc2JqWen8bVAoSn0f+F4Qc/oEMemE72ytqJRkF4xP/e4M1nSQLipCB5iyOQ&#10;eSb/0+d3AAAA//8DAFBLAwQKAAAAAAAAACEAtkbdBfuoBwD7qAcAFAAAAGRycy9tZWRpYS9pbWFn&#10;ZTEuanBn/9j/4AAQSkZJRgABAQAAAQABAAD/2wBDAAUDBAQEAwUEBAQFBQUGBwwIBwcHBw8LCwkM&#10;EQ8SEhEPERETFhwXExQaFRERGCEYGh0dHx8fExciJCIeJBweHx7/2wBDAQUFBQcGBw4ICA4eFBEU&#10;Hh4eHh4eHh4eHh4eHh4eHh4eHh4eHh4eHh4eHh4eHh4eHh4eHh4eHh4eHh4eHh4eHh7/wAARCASw&#10;BkADASIAAhEBAxEB/8QAHwAAAQUBAQEBAQEAAAAAAAAAAAECAwQFBgcICQoL/8QAtRAAAgEDAwIE&#10;AwUFBAQAAAF9AQIDAAQRBRIhMUEGE1FhByJxFDKBkaEII0KxwRVS0fAkM2JyggkKFhcYGRolJico&#10;KSo0NTY3ODk6Q0RFRkdISUpTVFVWV1hZWmNkZWZnaGlqc3R1dnd4eXqDhIWGh4iJipKTlJWWl5iZ&#10;mqKjpKWmp6ipqrKztLW2t7i5usLDxMXGx8jJytLT1NXW19jZ2uHi4+Tl5ufo6erx8vP09fb3+Pn6&#10;/8QAHwEAAwEBAQEBAQEBAQAAAAAAAAECAwQFBgcICQoL/8QAtREAAgECBAQDBAcFBAQAAQJ3AAEC&#10;AxEEBSExBhJBUQdhcRMiMoEIFEKRobHBCSMzUvAVYnLRChYkNOEl8RcYGRomJygpKjU2Nzg5OkNE&#10;RUZHSElKU1RVVldYWVpjZGVmZ2hpanN0dXZ3eHl6goOEhYaHiImKkpOUlZaXmJmaoqOkpaanqKmq&#10;srO0tba3uLm6wsPExcbHyMnK0tPU1dbX2Nna4uPk5ebn6Onq8vP09fb3+Pn6/9oADAMBAAIRAxEA&#10;PwDn9c0cL9rk2KI2VttZHhe/u7VIoVzhWGQTkmvQbsRXNmz7Vddp/M159c2EkF41xbkIQTx6ivMU&#10;faRsa1Y8y5kelaZqEF80/l9VT5l9OO1c/wCN2U2UO5iSex6rXPadql3pqfaBnf0ei91E6lFLu2q+&#10;0lQT1PtUUaDjMujK25iTFsEdfp2qaHb5ar19QOtQQq5h3SKQcce9aFjH5cSSFQWPT3rvbsZu7Y3U&#10;PDNnqFsqeSiTP3FcBqHhS4sbh0h3Bs8A+leq2ctwk6yQpznpjNXm0O4uboXqkEN95e1J1ktzOSjb&#10;Xc8OsLW8h1FJJ422Alc44r17w8oS0RlXDFRntmt8+F7KTTGWa0AfcGypwc1PZ6T5cKBVAA689BXJ&#10;iJKVmjnjGbmmUbdrqeVfLGBnjiriRtDevI6Oc45qwxjtZ/LB2ketajwxzQeYApJ6ZrkW9j0LPqUY&#10;90iAjr2qcQ4XDfgaht0k3bhwM+vatJgkg2njI6Zpv3SrXZSKeW4O5iPT0qK+mMPlsuc9DxWgQnmB&#10;HXAx2PSqOqrFtccsqgEDPIqk0xu/Qv6feKLdpmbA56mrT/dSaPhcda5RLjfCY4iQD09K6nSmZbBY&#10;pGDcY6VLdhc3QWQm6UugXKjms+dPlLdwela1nC0FvcSbhtJqmFDSgMeOvJqXIhy6lW2aYSIzBgOo&#10;7VsW19i6jjY45GM/xVBLt8srnDduORT7W1lF4jSqNg6DHely3MlJmB8TdabTr6KMxn94vr3rDsLj&#10;z4QXGM9c12/ijwx/byCTzFLAcA+tUNG8G3McLrNgkcCu6lUUYpMurVd1ZHM3277HKY8E7eDXh/iS&#10;S4XUnkbPDEAntX063hlRAwd9rnjkdK5y6+Gem3l2v28hgxzuTg10RxMYozqVZqFkjyvwBeTzE53E&#10;euPSvVdPeZ4V2nOOK6PQPBXh3SF8m3hOG7vyTW4mgabuEaqwTtivPqVlKVzGh7W95I5TT7iSKWT5&#10;uOn0rQs79mJVmwf5ir7+F5IXmIZZY3Hy+orjbG0v7fV5YJC4Veeeh5ppc0bo6/aWWp32nXPyfN36&#10;0zUNPtZG8xU2O3OVqrZ7ntVODuA5q0hkj5UF/bPasb2ZatJGfcWxi3FmGwtwKzCph1R5GiDL/CcZ&#10;4rpTLDNG8V0vlg8Diqkdj5M3zOsiH3zxXoUpRcLMynF9B+k6hG8ezG3Na8e2e3BABx1+tZi6ZbnE&#10;kLYJPrVi1WS3uCpyR6npXFVpqL91l0pt6NGlGu4L2INVp75Ib8IzZ3dB6VNDMpPbI9ay/EOnyzTJ&#10;f2+WMeSQvWs6aUnZlTXKrm3NMs8Q2nJ61Vs7hWcRSJg+1UtJuA+GkOCBjGat2bRJO+QCN3ynOaTj&#10;bQUZcxdPEhVGzilJljZSynbTomj37jznvV2T5o/lAwKlPU0SIC7cFCandwy89arB41JLHFWECMnv&#10;7VXKNXMrXND03U4SJ4kVzwWxnP1rnn8KC3VUh2iPsB0xXWzo24uvOKN26AHuR0NS7pmcqMZO/U52&#10;Lw7bvAPlj3kc5HWqk2jSWp+aNQvqp6100cah/Snzxx3KGCQgEjg+lUpyTD2MWeRaun9m6qG84pG7&#10;fKT6Vq2Wq2xX99IdgGcmsH4yaLqsMsBi3NHvO1l6iuV0+5urO0+z3EbZYd+9ehGMaiuReNN8rO9h&#10;1u1m1LZD86g5JHQV3FldM1iu5eWGRXl3hnTjb2Ulw0ZJc56ZOM13VneeWsSbSMLnBrCorExmpu9j&#10;VDNC+87lyep71Zkk3Y29wKrtcLNFgqGGOc9qktVwgZm49a5+pvGNth6vJG4INXIJfMYkZyPWqgcM&#10;ccAetPQ7ckc+9Q9ylculg/ykZNYXiuGGzEdyFJcMMACteBtz7t3SptQhjvIRGyBsdqcJ2kS9bnAr&#10;L/ae5kUM6H5vUfSrKv8AbP8AR5rq5ROm1mOD+Brbt7SOxuXdIVCsMMMVBqbafGpmGEyOQa7qdW0j&#10;NKcjlbixh0mTz7eQFcnvzVXRPEV1c6pPDJj5eUb1HpV+58uZHMOGjzx7VhWcc1pdzzRwk/Ljb9PS&#10;tKlNSTY5e4lY6u71TaFDONx5NbsMkN7p6hlxkdQelcakMdxZpeOwA44bjH1rZsL4W9n/AAkY7HtX&#10;K1ZGibk/Igv5h9p8kkYTpWfrkM815ZNBMyxP97HGCKo3lyTczPkktkisT+3J47xYZAzorZGahNvY&#10;Ta1uz0UQbYlctu9c/wA60YZlx5ZAOO9cbB4kQAJuyuO5rZsLz7Rtkibn69qTuhtW1RsSwr5gdWwD&#10;29KS8vUtYz9O9LO2y3DgbuM8Vh+KJlbTy0e5s8LtHNbQVyFbc2dF1KKSfdIv0I7in6t5TXBuoWKv&#10;029jmuZ8LXEjgqyOEAwdw5FdHNAzJhGJGOtaJ8rsQpqS0OQ8ViQOjR5EbHDY7D61x2u6aqvuVgR2&#10;J7mvQtdtpjpMqr8zx5K4HNefzzSXFoY48kjjB65FbxSbFKV1qc59iCzbhjI7Vmaokn2r9zCcjg8V&#10;0lpbSyzqzBmlHX2ral0tJ9ojt1DEDt/OunRLQ5m20YWlRTfZ1LOQpGTxXTaXfT2ug3eI8qiFy23n&#10;FJYaSUBSRvlDd/T1FdhrWn2q+FRZW5BupFIbZwQuK4rpyHGUuY8h1rV59S8PoTANwbhwecA1u/C+&#10;8hW6EakJOvUHvWz8LvBFzfWF5Z3BAjBO0MvI9KlHgDVNN1YyWaoNh4Oea0qzU4e6ZfWbyUmj0D7Z&#10;GyBl4JHIxx+FTQXiAAsAefXrXMWX25ZRHcIVK8cdjWpEGjcCQfLXnOnLselGtF7HQC5WePaoYZHe&#10;h18qFnVuQKh0plmdUU/j6Ve162ZLE7cBhz14NPkvYfNqc/LMsWbhu3OKFuUuDuDgt1GKq38E0mkT&#10;BT+8AyoB6n0rnNFnu0QCXIK5yD2rspw92xjzx5jr7mYNGqhs7etUzfx+Z5e8g9uKyX1CXeAV4PcV&#10;S1WdrOMXEqkK33Tjgmole5d09jrLyY2OmPcY80DkFeua8Y8aeKNRe1eONvmdzuPTArs9M8SPcxS2&#10;bSfu2BHt/wDrrk9fjsVE0OELsPkyepqoQt7zHOTjG0DiLKbWbyX92zSDPAJ4roLI6rHPDKyuvlkA&#10;qOP/ANdbPw9svs8TRyR/PvOOOma6u/08JIqwwhnPHTk1dR+RzKpNq9zptBluBZwbnOCo4J4FddbM&#10;81syjriuT0+3mW2jGwqxH3P61vabdNbsFlU/NxXBWi7o6KNS+7Gm5fT4y0zEKp6HnH0rTttTtbm2&#10;Ei5IbuR0p9/Y2urWDRggSY45riHeeyv1sWzt3Y3Dj861teNjRvlfvbHYy2un3R8yUDcOhHpSppai&#10;LFvJxjvWVaybQMd+/UE1r2d8qgKSBxis1FrYXs4t3KOqaWLmxaC5TI9+lc5PoMVqoeNflA7Gu9E8&#10;cqsny1h6jFIC6J9zB7VWvUzlBJ3ZxWt6tBpdvE8khKuvHqG9K5yfxfHJKCuBj36il8b+H7+8L7t+&#10;3GVrhLfSr1pwoWQlOGz2FdEIxau2Q8VGOljs7rxAtzIksYKEDlCetT6fqT+cGjdtmckHtVPw9oJu&#10;MpKMHHHNalvov2dpMnHPArGco7DVRyd7HU2twfID5JBH5GtK0n82InjisDQrhY4DDMSwz+ddBp7Q&#10;LnbjOefSuWx0O7WhWk1Z4JCrZUetXLPWAYTkEEHmoNes4mhEiqO+T2rF0aPzLiSJmPPIo2EpNaM7&#10;axvDIwJYBT0NX7uBbqzeNSORwfesKzX90FGBjtWnp8+YmBOcHGPQ01Jp3Q5e8ctqsElor72UEdCa&#10;8c8RXlzJrEggDoNxOVGM17Z4p3SNImxn45HvXIW/hlr67ZthTHUAdq6aPLZtnJN20RwsaXa2+4yy&#10;vkAlWbJI9KsW2pSQxCNw0ftXoF34Ta0tsqmQOwHeuY1PS2gB8+EooJwcZoSi9w5vMxYL64+0F2Yk&#10;dx7VleLNZDeXDFIxB5wDzXT2+kLNjy2+Yjg+1ST+BxcRCQR5YHJNXG1xTqOMTD8N3MkcG6NS2SDX&#10;pPh6K8mX7RLuBYDHHaqnhzw/bQWm37OM8Z5rqkkFtaLAvyr05odSydiYSlIv6ZGW+ZiOK24iFj/x&#10;rC09/l6gH2rQtpi8eCeR2NcFm3c6YRa3LMjRyHZgiqOoW2xC0eePSkupTHKNvp606W9X7N8yjcOO&#10;DWqiaxZz11LcDKY47jvUNusjc7uaku7tvOJ6dulUzPL5wXbx14rojFIXO3uzRlL5Tf1U1s2VwZLf&#10;aDgj3rBtrpbmby3yo/nV9pvssW5SAPes5y6De+hsQznOwtVXXdDkv4MQyEZ5qnbXMhIlU4B7Yrf0&#10;q+DxkNwRWTlJbDcFONmcc3hq4tVC5JwOp4p0kd1GRH9nLAcZx0967G71NPMESRiRjwKuNYpNaZ4y&#10;Rkj3rV1JNamKpOOzOHGmTCHzGYLn0FWrC1nD/exipdXupLD92Iy6ZwcjpSWl8ZIjtPTkZqoscdXo&#10;y7tSMjzSM/Wpku4RIFx171zOqSXYVm3fKar6F/aLy5ZSVUZJPNEo36j5oo7wLbuOVUk1n3Gn7d0k&#10;W05ycelRWbSO+0mtREKx4fpiklYLpnKX0ErOFUdT1rKvdOuo7lZDMFUEde9dhfWjSYeIYwOa57xF&#10;c+TEIZF3N39q2jMhp9WX9InUpsOC2e/WtZVTk7AB6Yrk9HaR4lK5rWmvGgT5zj05otqaNou3M6qS&#10;qqN3YCub8Qa48ERiXKvnj60+TV2a5G1lOD6VVuWt5pzLLtY56VomkZy5vsmdY31xcXMfmK6AH5s9&#10;DXVrIqWpCnt+dZ1qtq2AqqADV6WFJI9uevoawk03cpJ9SGLW4bUbSwrG17xVDHltmw4wCe9WLrSW&#10;Jz5pweap6lollJbgMu9vc1Smr3ZDnJLRHIP4quXu/lJ2txius0fUp7iFWmAXIHHeslfDlskm8IvH&#10;StBY7e3hG1gMe9dtOamiYzm9zeudUW3sSsRBcjpmr3hy+eSEMSDkfhXEPOsjbfM6dMGrum6g9suy&#10;F8kZ4FTKF9DSMlfU9BnYyLnoO9Zt00axs2/gDNY1jrN1JE8cpxjgY70l/OxtipkIY8Y9aGnBaCkk&#10;yOS/iLEsvy+wrN1fyLyAu0IU9AfatzQNNt7qI+epzn86vaxpVnHZtsU5A4HrWPtJJkSptx2OP8Pa&#10;HNNIFtfkjY8heBXa/wBhxWNidyb5tuegyfesPTNWh01fLTJkHRR1rS/tCS4CySuV3dBnpW9+oRpp&#10;pamEmm6g100jfKmcYHTFdTplk0FujuoJPT1qo11tZY94G716VLcaxHGghbaGUcHPWuSSc73NeXkV&#10;rl9tWihbaeCOvvUjX1vNCSWxuFcnqNxC375ZB85yATWVLqLh/Ljk3gc4FYPDa3Rnzt7nUy3EKXGQ&#10;4xnmtm2uUuolCHJxXBQSSyHdIWArq/D9zAjqMnAHJNVKndodOXQ2prQqRjAOOSegquFZck4yPQ0s&#10;995/3eB7mkHzDrya56kOVmiEiaVZh1ArWXOwN3NUrNtr4boKuPcRhOATXLOLexa2GyTPjHWo1Zic&#10;7R+NIJo88qSKSWaJccgU4xaHqNmQs2cZ+lKIztA6UqPuUFcdamjzt5HfmtFoBhamWBKms1Zdp5rY&#10;121cqZF49TWGrKzhWyDmt47CjLWzLiSRsuA2Mdqp3MbL84OTUm0Icg8U7zVaLb60M20ZmQ3UisQp&#10;/OpZ5GZOMZ74qjOrJdEpjbnNXY1WQDkD6VjLRmTehSSeVZC3zHHTitBNTUIDISpPvUYg+b1FUdRi&#10;8vO5ePXFUpJ6GfO1ubSTW95GCWDH3PertpBHbpiNQB7CuP06TbIWVjzXU6czPFtLdupqJu3UaS3R&#10;r20jAgbhTnkO45b36VUgjeMht4bnnjtUqt8x9yeM1zyY73LKygoQ3Ip9m+G4xg0xVVkIFEJ2/LzW&#10;Y76kGs6gtq6juemadbXSTx7iBkjjmmavp8V5HvfqOeKx/mt8xpng8e1dtFxcbHPd8zub0ke4ckY9&#10;KzryED5kX8Kdp1zJIDHIenSkvQ6HuQa2tZ6FruUgwB+birKBSMe3aqvDN8wxg81YVlVd27PrmqUm&#10;ax1Ivs6pnLcdsVGUXdww/OrjMpG4cimHy5FIMYH0q0xNNFc7du0EGpo5Ni/Oec1APlfHalO3+I/r&#10;VAiyZl2buKhuZflDrkfSmMu5TtYH1qpc3SRwvnB2jnnmkxu5Za4QxkFscc5rlNS1BYLnlyVHFZ+q&#10;+JVt3aFvl+hzXM6pqUUqGRZsknjmqjByZM5W1R3cDQzruEwDVs2sjhsb96+ua8Wg8R3kV0IoXPH6&#10;V6D4Y1KeaAPO/wAxHINaTpOJpTcZLQ09KvJEgaCRQ3XBzn2rB1GUyXTeWu35uh61LatLZ3LB5CY+&#10;nPOKarW/m3Eskg6Db2qqacGZwjaHKVriKN1DsvTuaiubIpHkxld65X5aS71S0E0aRsCCRnIxj611&#10;k2o6bNaQ8YJXjoRirlV5XsZSi07HF+VJLGAsbHHp6VZa3eGx85Xw/QD1rqtIutNWVmktkAU/MAME&#10;itS40rS7nM1uwTf8wT1qHiVexCjK5meHLEGwRmX96Rk5HNapjl3ICpwvB46UmhyJZzNBIVCjpmr4&#10;1OzbeoIbnoK46jd2xwoPdj4UdVEZYMT0wKS52WxCyDBNWba5tnG1Y8Ecj2qW4mtrmEJNEpIPU84q&#10;FN2szrhDQ5TxFp7Tyx3UMrL2IA6iqs+ri18qx3EOy46V2j2tvcWjwxZDgfIfeuKs9HB1G4uL5CrQ&#10;giI+taU5J6MU7xXNbUtaNq0REkci7nDdCeoq/byRzS53Ec4x1xWPbxhfMdI13kEDApunyXVlqSia&#10;LIxklvWul0043RhzNbnSqqMpYkbh71XEUctwyFtxNNizJE7BhjP1o0NknvpI1x5inH0rBJJDk9Lo&#10;zptKkjvHWJgFK7gR2qxot3qEW5bkKUUYQgVe1bzILmRerY4Oe1YD6jNGGteN5YAcVEo82oKK7nYa&#10;ZcC6STeThuoPSm32nNJKjwsF2kHrwR6Vm2s32WzXp5m3OahstTnvLaVFkwwbBwOhqox01M3HTU3m&#10;0+Xakm4BlOMDuK0ZspbhzjeB096oPctDp7yfMWRc4qnaa1HfWivGSrEeuMGqpryKUEtbmvpV4+0r&#10;MhU5+WtEylfmjYbsdDXIQ3xjuW3vx9a047jzHx5gyRwM0SjqaLTc0rlxcnaw2HvUYtcBcMWx3p0D&#10;rjbKM5GMmpIQyt5ZOR2NNNEy1KtzDJgMnUdBT7S7l81T1AHIxVibKthhlTVXEcUo2ZPPOac4xcSe&#10;pqxXTNyOnpTHtbK6ZZXi2yZ4YGqCsrXOVbaVHfuKvxxsUDDoeorFLl2Ypa6FK+snt51KKSnqtU2m&#10;MMm1utdRE+0bZFJGOtZmqae0jieHbgdsVLepUdDOjkguleGQjdjj1+tYlzdtYBt7EYcAE9DntWtJ&#10;Csc21wVY8ZBp99pdnqVt9nkbr0I9fWuyk425WDk+iI9LvDKcsAMqMY9aux3TMSsgHHtWXbWb2zLC&#10;WZWT5c+tWWnVJfLkxkjr61osKmSqjRdilRxhTyDV6INbqZkbJxyK59x9nPnpI20nirtrds1t1wc1&#10;zTwslLQpVE9yxf2MbIL2GMqc5cDgGsKHXbSPUjbSk7WfAJHKH0rqLKf90qsMq3HPauf8W2Nvb3cV&#10;0tuCGPzEDv61rGkpaPcV7K6N21mW4UhPwPetG2mZUKn1xzXOaJqUNwZPs4VWjXBHv61u2cvnKu8A&#10;MfeuOej1RrF9Rl2rRzJIVyrHGM1YRxgYNVNRaZJMdvSi1mc7flyBSknYbaTNCY/Lg9/Sq+8fdAqV&#10;5ocAO3NMl2eSZV5xUjvcjcYPcVLEq55HPrVWOXzGOOtWYzzRcFZiajpsOoWrwXEYcEcexrxbxNZw&#10;WGsvBe8LG3C+1e7xTKqDgHBri/id4Qg8QRnUrUhLtB8wH8QrooVeR2ZFSCcb2OO0nxJZxskMaKEG&#10;BkjiuiuLi3uFjmVRyMEivKf+PS4exuI2Vh149K9G0SS2n01FOD0xWk0jKFRW5UjYtYdrLIjtt9Ox&#10;rQDH7O/y59h3qCy8vYEBGMdCatlfLTcp+U8Eelc/UuLZDF904GDUihimBUe9VRgcHPQ1UivvLba7&#10;9TgVLWpormnbuUc9DVyS6aGIPtyuaxvtG1t6noas3DbrENyV6jmhW5huyNG5a3ntGmVRu254HSvK&#10;/E99JcXDQglQHrvtLmYSBSSQfWuK8dWi2mqPJt2qfmz611Ul7xKleNkVtKuRbWrxyKWXHXPSmWF+&#10;LiWSML8qkgHHeueg1SOSYx7iVzjOa0bXCt+54xzxXRJ6pIl3sdV9iW500r047etZscTwYt92QBzn&#10;tUtvqGYNigow9DTLR1kkPmc5OM1NWKtcm7Vh1npour8LvVAOVz/EfSrOt6Fb+UzeSA3sOtJPG8QX&#10;y85Bzn0qeO9mkhIkbcOgJrCKfQFGN9dzzqWFob0W7E9Tg/0rtNDtp4YY5EcgY5XNQapp1pezRzRs&#10;ocHqD0rWmjNrDGsUikMP4TVOKaHaXN5GgBcPH+7fge/f3qIW0txcos0eRnJIHBqbTrW4W3DeZx1A&#10;NXIpJ1YYXoRyK53PQJe8iWKxihulZRhGG1wece4q68KrGylug4f1q2jK8AZgOnPFMeNjGfK5Pp2N&#10;HtnazJjTs9DnVR5NSeKRt8brgDGOfSuRvtFW08Qm3OEE33GxxXb+S/2xHETqFPIq/qOgx6kImVtk&#10;sTB0J9fStVW95NETTex5P/ZL2eryvIpGxiQoPWr9jceXI25fmPWur1jSpptddJo2icIoBJwDxVSf&#10;QXgj3MoD9R6EfWuqrOf2UZxsV4AtwFlEe3HY96vW7Qyq0e/kHBGeaxZ9Sm098NbmVF6p0NY9nrTX&#10;l7ILeN4lLFVLYrmUXLc0fL3PV/Dn2XTZXaNUTeAGy2STVL4ga7daRb/a7KGOTJAVv7p9xVXw9pc1&#10;zpcskwdZeNhHGfeszVf7R1CyfTblIxCkvE23lsdK9CmoRjcxjNRWiM7w/wCLGu7zfqSIvzfOwFdD&#10;rup6VJ5Qt5QxcDJA+6K4iHw40N/5QmKxs3389PWui8XxWfhvSLTTztmnmXzH6bkXtz6mtKbjPoKF&#10;RybVi3JqDWVqJrSZQcgAjoKu6r4jaTSk2tmXb81cNF519Yxww5VA/Unhq0bO0mhhQTAsvTPX8DWM&#10;qUU7mqrcmiNHRtWMqPHIBy3AHGKfd3FmZdoCh++OfwrnbqO7W+eG1VmZxuXHeo5bj7LIgvAyzZ+6&#10;OeaqLV9CPap6Pc6C7WAhfLOW9q5vx++onTxa2rAow5JH3WrftLq1WUSbiGPZhnJ9KluLdroMJIBH&#10;k/XitnTT1Ku47HkmnStZQ+XOWA9Qe9WLOa2nuNs7ljjIBXNdvfeH9OkkaaRQF53AdM1k2mk2Yula&#10;y2H5s8tnFKyZm3JGr4caHmdYxvUcADkfWuw0D7KsZ1TUIzHGg3DcOo7CsHT1tW1kW8KhmyFfyjkA&#10;+9dH4v0m/ns0i07DwL989Oe5xUOMXoUnbcRtSe/1CO92rHFkFVUcAeldKnkSxlm28jrXLaPo7W+l&#10;oZJMsvVV7e9W4b5YJzCzjGOK46tN3ujppSTWxuWWyCZm8zI7Cla1tJpjJIoJPXNYy3kcRzv4J6mt&#10;G0l85iO36Vzyiy+VNalw6fCIG2ruH6isKTetyyMflzwTXR27SKuGyQetZ+t2fnRAoCrg5BAq6fu/&#10;EKStqhlgkkS53g59TU4ZZJyhYYx1z3qksErRgMCSB245otbK485nO4cgisqk7hdJFvUba0ktts6B&#10;gBx9a5SS10y1ZpfJBD5DcZrqJg4IWQHb71jXkUDMyOuV7AVmnpYl04PWxm2VvC6lolCn+E4p6Q+a&#10;P3mAeh+taFnbpCMpkAnnioH8uORucDPFCVylExL7S5o5PNQlkJyeOlWtOeRSAxP/ANatK1kSQtg5&#10;x78Gql/5UUbyQn5h1X09aNtA1Wxq3ardaa0IwSR8pB6msbRoglwpb7w+XOO/rTdJ1iOWPajNgDow&#10;5zRBqMMd9uxjJ5GOtKSkyt7Ms65d3FnKBGCFXr71S03X5jO42EAEYyetT+K9SgFknyrJn7uDzg9j&#10;7Vx4nuryQrHGIlQjGB1ojG6JnU5D0CbVoJQA6Dce/qaZp+oJ9o2hdh9Ov61ziTMEXepH05rWsVja&#10;RZA3zYweeDTjAzU+Z3sdUz+dGvQjvkUt5odjf24EkYyOgFVIJDs29cVYgvHW6C5IBHI7U6lJx1Q5&#10;wjLcwm8Ivb6iJIRiJeRjuK0vIWFQCoA9K24rrBKsw4PQ1jeKN4i32/ftWanJszjS9ndkFutt9r2F&#10;ME9cfzrM8T3UNqFWL5j2571NoEcxuY55jgjIK+1VvEOmNcXReMlueOOBXcot09RcyWsUSaDPJIm4&#10;n8K2yTGN2RgjrXGNeLYSiIuFx1BPepZteaVfLjbd7elc6pNHYrNXZ0Quo/MJc5XtVXUr1Nji33Fh&#10;1rJga6kj3sGxnnirtudy5dAB796E+5nzJ7GRDdyC6/fZO717Vv24jYByoBx+dYVxFm9GVbapyDit&#10;NLksnToOp70nMuCvuTt5PmfKoHuKzb26eS4MTNuA4AHQ05JGacQ+p5JqjqSmB3Yt06ms1LUU5W2N&#10;jTpGXG4nGO9acN6sbCJG+ZvSuNtNRymxHyenWrUV1Ikm9AS3Y9a1eurKUkdrZxssqzO2W7e1dTYX&#10;AeMY5z1+ted6dqMszfvi2eODXU6PdMOc5XNPoUrdDV1TTLa9iZXQbscGuM1LSLuzdmt+q8gHjNdh&#10;dXhXGB196GEd5bDdyQDgj+VZufKQ6et0ea393eNEsIAVj1zzg+1bWiw3VtYGa4Kkkdup/CuX8f3l&#10;3Y3Re3dIwpPbrVXQfFV3Iojn2lSOavWSuiNJvc6mLWJFvMbSADXV290k9um5wDivOrS7F1ccjGT1&#10;FdDbeYoX96No6ZOKuMOjCF1ozVvdUFoDuK7V4yTXKeItUspo2kU7nPSptb2XCMvnA9iDXNXGnoq7&#10;nnCg9MjpWtOhcU21pY6HwvbK6LNdTlVJyuGx2rY1mzt7pUAmUkA4APFcdp8ieWqCXkds9asSagYJ&#10;k24HbOaqT5WRKzVrGNqUl1ZX4jbcELcL6VoSW1zJAsy8irWpWLam6OMh/wC8K1YNOuIbIR4LYGOn&#10;Sm5RauKPMk0znrGa6juAvzAD+ddTC00kaHd9cdTVKx0u6luhvjx2HHb1ro7SwWEAO/IPIPaueckX&#10;CTaIobOSWL5uPrVW500swVWwxPQCuki8tVx0qWOBOWCg1CbLcWck+hTFeMjjoTWNqHhxhIJGZj7+&#10;/wBK9GkTBGahuLUSRngZx6da6ITcTKdO+x5Lqml/ZY9wJOOcgdarL5sTboV3Er610XisSLN9miBB&#10;bqB2qjZQLar5c3708kHFb066lOxmlbqcudauE1FbcAhWbB9jWompyeaIZGye2T0qSDS1udVmnihK&#10;KFPUd6intrJZS0hIdfSuiYU5yluaVnq8sMnlrcEZPG2tW91G4bT3JcsccVy0el3t1IptkKr13McC&#10;uutLVLXTCl2Q0oHLdq5qiR0KbacTnrKTM7SSdfQ9q03udqBo23ccYNc1qcrC4byydoOVxWcdYuIX&#10;PmZwOmKyuzGDsrHUvdXUlwu5vlB4HeqOrSzSEbGOVPUGstNTeeFmXKmk0+/mEp8xiTnp7VcZN6M0&#10;lG+jZOYr2d1XDY+tdVoOi4AklQtxjNZ9rqduyBWj2v8AzrodI1ITDbjjjoKirJpWRVOmm9WXZbOJ&#10;YQgXGBx7U3TLMrN3I/KrfmIwHI+lO85ImTJ4zXPFvqVKimyhq08lo5UcYOPapLHU2C5cfjTfEMQu&#10;o/MjwT396w47jym8o5yOvtVW59zO7g+VnZW995uCuBkZqy7KI9xb8q5a1vlXOxs+lacUs9ztjjBI&#10;z1qZQUTS6aLqzq5Kbjx2NGVY+1Mt9PuEY78Zq00KKPunP61NkCYsDEcA8e1W9/Aw1VoIx71Z8jJ4&#10;Y9KzcSkyG/kaSHhhwPSualVlmJI78cV00to+PvdfSsvULNsF1U4FVETktzLzke2KjHLEDGDUsJ3t&#10;sZcUxojF83XmlKxSkjKvpkW4KMrYz3NWI2TytyvgVS1CLznJDc5zUTOLe3ZSxYnp7Vm1cjm3LiTi&#10;OXOSRnnmtCSVJLclQpyOtcFLe3BusiVgnQVvQ6lP5AU4yKbg0JSjKJowwIBuZQB3AGK1bHBX5OPX&#10;msK21NHk8p+/HWpbi+azlUxFmBPPHSs5QbC1jqYmbZnHBpInJkqnaXy3EQZXGcc4p8VzH5uGfJ96&#10;x5dQs07GnAwLkE9uKbdXMcHHPNZv2rEwK1U1OUuQ3PWjk1HdWN1bpZRt3AehzWLqMhhnLKVbNUlu&#10;JNnykhv51nz3NwpBbkA963pw5WDszcsrpWkU5xmtkSxsmZCvTvXIQzjyty43Z6D1qzCLokTSzFh1&#10;2gVu9y0ujNK5dBIdp4qrcSHbwwx7CoZGyTk81Huwce1JMrlsXrecgAHOO4q9A0bLnj3zWPG5Ljv7&#10;VZywQ4zTWjLdrD7sbGLL9OtZ1xdICPm2+9VtZvjbJ8zce5rkb/WvtDvFC6sRwcV1RRzuSidfPrVr&#10;Ao8ybnpXL6x4is23pHMCzdVNYcui6hqEodZ32gdM4H5Vf0Tw4jz5uFPmA46U24oh1HLRI47XPtc1&#10;wZFDFDnkVVtbK5uCqsGwa9Vu/DsIiIWM7j1ORzUVho8UbH9zyOjDvT9vZGUacr2bPP00R7VlkYHG&#10;eldPoVz+9SNV6HoDWl4i0mcWv7iNgCOaxNLhms7tGdSBn5simqnOtTek1GXKbkMJkjzu4XpVO6i2&#10;sdw7HmgXUkIwpHvT/Ma5hlUpgHAz6V02sSpI5TXbXU5xutflCH5Sh7e9O0vUNUjit47qBmdW+dh6&#10;D1roo1CuI19ODWvoNuk+VuFXAJPNTWlHl1M3dswrO/nuFmuLeNQTztcc1snVpooIfMyGPQLXR6Xp&#10;9jBcEOgIPoOMVoJpeltJ91ST0z0rzZTV9DWMZ7nLm5vJ1LeUcSLwduDSwl7ZvnByTnmu3hiso8L5&#10;aZ6Hiku9L064AKtsbse2annb3Q2qj+I52zun8wMrBvUZ5rYhm3x5PBqmdCaC5VkmjAY9cdfetoaX&#10;iEt5gLY6DvVySewRm+bYbYzbZPvcDk5rQmt7S/TZICrEY+XvWPFHJDMysOtLFeSRXADKQu4cGueU&#10;ZJ6GvOjL1HStW0zUBLDG81tn+Efd96g1SSV5gwj5X5WDV3ltcRySqvVSM81y3ie1+xXbyAqFkwee&#10;graliHezF7O92jMjiumtHkhZVwO9c5od9eWfiD7QCxhJww989a7OyukudM2Lt3k/MB0rF1WzisZU&#10;cgDIzx0zW61ujFxco2Rv6pcfbpYmRRuYDB9qo3Vvb216LiZxv4CqRXIXHiZ4boxwfLtGACckVWh1&#10;y81LVEa5LbFB5z1NOFKRcnGK99nWC9N5qHkRkBBkE+h9Ku2+m3kEDGB495bdkkc+1cfpuoxW+qs8&#10;jgo55B9a7mO4LwCS3BOB/e49q0nBrQxvzSNK2vNn/HxECCu1qqz6XbtKbixOwuQSGPHvVGGW8ljK&#10;yRHPXJrRs/PZI0BZecDIpxfLoW3Fqxm6rZTQ/vYkZ2x8yqM1Y0O6S5sTKuM9MEcjFbTLIHEc0YIx&#10;ndWXBZw2JlnXaytJ07gn+daT5HG/Uy96+hoT3TKkTYLMCM1oRXe4ZCnjGR3rKE1tdJtR9jrk8jFa&#10;FuT9nXJVuOorikkXdplySRJI9wOPbvVQNGx5yGFSeVGx2j7x96aseJAuaSuMdxGhZfmPpjqKtw3G&#10;0oIzgNjIqq67JR8w24/GmTT4nXCjHrSkjWK0NjzGJ6/X6VYt7hcngH6VnQsWj3qDz270udp3CsbX&#10;DlLd/ZQ3MbSKCrjnjvWFHJJbkMyYIOSCO1dBaz5baTlT0qrr1g0sfmQL8/pSUncJIp3MMd0Vk3EF&#10;xmsy9s54ZhK5Mig84FaViwjCRSDlRxmrHneZdiM7duOlejRxD2ZlKnzK5kp80TpsyrHO0jv6inm2&#10;kjg85OV+lV9fuo7G/hP3YycN6Vp2F8rLuT5oenI7V0VarirkcmtmS2UoaFdy9Oo96vXMSXlo0bJu&#10;J6CqMPlFxtXKsc8HiryuscgdG247ZrzZV5c3MjSMbaHDvp9/pUsphj3Bzg49K6HR7krCv0HHvWvc&#10;bZ3LOqkEfNXPyRtbXuF5iJ4PpRUn7XWxHI4bM1bqeR079eKW2uRtORz3qGNpPlLYGPWkut2A8SjP&#10;fFZxNbX1LTMsoZgcY7VNbSCSJk796zI244OfarVo22bd2I70SY3YGW4in4CkZ6CrMkj5JVTx1ps6&#10;NkOppDMQpz6Y6UR1BXvYSK/jnGEYgg9CKtxfaNwGAymsIp5R359619O1SLyxE+Mip2K12OG+JHh5&#10;bU/2lbwqxbhsLWPos/8Ao3lPGQfp1r1rUDb3tp5cihlPPNcjrmipBbSTWcShgM4qoz2uc0qbU7x2&#10;MezupXuVjViO34V0UkjQwnzH4HXNed2t5ef2kGKmLafmGPzFb8mrC4Xyy+7aM9c5reVmy4Ti3dM1&#10;Zb+J7ZxGQWHIA61zt3qqJhnGMmq2n6nCx2gfOGwwzireuWlvPCrQY3nkjHeotrqP2r6GtpVx9og8&#10;zcGBFdDZKXtQjYK9h/SvJ9GvrzS76W2kY+UTkgn+Ven6NcbrNJN2RgEE1MlbYfOpGlDZqpyoAGc8&#10;1xfxSjmu7AxxI3mE4BrsIrl53CrnPpVPxbYz3GltJboGmTlcetXRqOMh6LY8Mg0ie0IDMQeuQK0L&#10;N7i2J25K/nWtd6bqhkLTQhdvYnkUkCxGwkd1Kvn9K73bczhZuyZnHVmctHCv708Y96vQXNwlrtlw&#10;rg8n/CszR7D7Vqm6HJYMDx/Wui8RQGG6gby22qgLqfX/AAqajsiVJuXoXNG1CaeNxMoJXocdasX8&#10;MlxGIocqpOScVkx38Uce6OM8jnjpWvpsy3RjdZDgDnB9a4YVWmzdNW3M+20+SG5UNM31xkj8KLxL&#10;g3YiDcgj7vQmuohhttwkCgH+KrE1lZiRJwqhgMcHrVOuQ4S1SG2Mkq2C714A4qSB23ggZHpViF4x&#10;Ht2gg9qcjW38Mexs84Oc1zJ6l8jsWTMfLA9RU9g77NrZJzxmnwQw3MAYHDY9OlNYCPDbugx9a29n&#10;de6TJyRp21upILqpNMuh9muBIi/KfQcZqCC8GADkZ4zUk7kqOpBqYU2pXKSTMvXYpr66tpEkVecM&#10;G4BAqrfXkcEn2Xf5pI6elZ+s6w0OpJDLxBn5sHlfekgtVS7a8uPmz90t3FetCSaOdpJmP4pgEMBm&#10;2FoyCQSc7D6E1xFhdxrPtTB/2VHOa7fxF9qa486Fz5EilZosZDL24rjbi2tbW+S4hYtFIcqcYx6g&#10;1FSEb+ZEvI9T8L310ugos2fLx8knr7H0qpdXwkJRMYB7etc1/bDafap5TqEf7wY8H3+ta+jmz1S1&#10;aaGXkDkBuQfpWiXMrD5bIW8MJiWUsE28kt0FcPqOorqV5O0k5mkyfm9RWp4vtL4WxtZOQTw4JBP0&#10;rno9Jnsbfzt25CPWtKS5fdYrxtZI3U1aHT7RYYdu8joKafE3ljEikIeprk9RbyWjmYtsP3StaFlp&#10;/wDbSmOFsnHQ960cUDkorY66w8Q2P2iOSNVY+veq2tx/29qov8mIKoXavGAO/wBa59PDOqaIvnXC&#10;MEByme4rQbUv3cflKGJHzhf6VipRjKxMXCotNCRreSC6EcJO4Dk5rsNGM32RReYYYxkDGK80u9fE&#10;EzNGxYg9T1xW/o3imXUrIwtEI8EA8feNaRbuVyWe5097bQzK1vFgIx5NU7aKOzkEMNrG+ejoe/0q&#10;LVrmW4gWSP8AdsBgovQmsXSbnUI75nmBVN2WAPSoqPlK91HY6Jb21veyXNxZuk5GUaJcEn1qz/bO&#10;oWltKItrluB5q8r7GqNnqyzrtLAkLksKT+1It+2RN3OC2OlYqq+iLUVHW5mvrF1ZW0k0ks2xuqIf&#10;1Ap3hzVbTUyVmmy+75H6ZPoa0te02G501Ly36Y6xjPPofTNec3lleWdw08MbJvOSmO+aLtx94JVE&#10;rJnp10YxjacY6itXRbpBbjk7xXnOmeJI5oVtbgOswHG/Iz+NdF4dN5NOcRsik8N1BrjqRi9bl80Y&#10;notlOrAB+DVotDIMADOOKxUt2VFG87/X3pzTXFmys2GQ9+1Q9i73LkqrFhl6Z5o8/aobPHaoUmEs&#10;ZJBGali8txsPFQ0gtbYbLIlwpPWqV9ZW00e5lw4HUGtKO1UZAbNVtWgZLXcmSwoVhPzRk2kKKsqL&#10;82Ox7Vga2k8cwdFZoicY9DXQ2StGxlOQhHzVJcWkNygYYBJ5Ap86TJd3HQ5jS7qMN5Rx83APpVm5&#10;sDGTIhJUgk46mrF3okMV0t1b9eNwpviDUoNJtFaZsFxlQeKhJTlZBC7VmcJc3cUd7J9lysyPjd2J&#10;HUGoNV123ljS5ilMb9+fzrC17XdOm1GR7L5JiSZAORmuHvNSlF/KWJ8ssePeu5YZJiXup3O/j8Tw&#10;tqDXFwgdMbNmTtI9R6VPFri+Z/o+1RndgcjFeeCYzXEcMbF2fgBea7Oy8F6y+mR3Uas6nof6VMqM&#10;Vuc866jozs7C/We18x9oOOma09K3GcMJflyMKB0rirDStfiVUjtXYjrkGu68M6BrEXlyXG1UcfMv&#10;cH1pexstAjiIS2OhtpFHDtkkckd6s7VK742yR0qqmi3LXO5pAAOmDV6GwkRmxkRnsO/vVqjJ6M15&#10;12M9dQxLtDAkdfXNXYZhcY81Pl9SKfPptvFKHiTJIqrKty7NFbJtbpz0FDw7hISq9yjqt8ttJ5cL&#10;KWXBwO4qza30MsbLnkjFZ0vhq/hka6kkaUP1z2+lVVtbq3lY+UwPrWinC1kTGsr7HM/EmwuZJBcW&#10;ZbORnbWf4Wm+yMWu1YsOSGr0i209ro+Zcp8p/hFZfijw6VhM9rGCmOQB0rLyZV3GXMtgsdQiuPuY&#10;A7e9aCugTI9Oa5LQl8u4SObcgPUe9dJd27BNwJ2hetZ8ibNudNcyRakhWSMeXg+9VpIvL/dgD6Um&#10;k3eE2t0/vVHrFwtqhunbanYmsJ0XcuOupEke6baqkn2qlrVnOzHcrSM/3VH9a3PC99aMd7FTI/zA&#10;1s3T2ePMG0vn0pUoe/qZVacrHl1rpOrveFVtyFz9Oa6/RbSSEMJo8v8AToK20lAm3bV25zkDrW5Y&#10;/Z5hwqnjnitq172sZQjNLc5CHDzMdu3sKvWF5JHJ5LKcjjFaWq6Os8X+iv5eGycDrVQaeLSHd5gz&#10;j8qLJo0hN32L0ty7qu09ByCKs6bI4POQP61iw3Kt8xO4DrWrYyr0yCtc8o6HUmUfFXh+HU7Z2C5J&#10;B/A15VrNiNJl8sYAXP1r3dBuAXsa888ceFpLh3lU7txOMelb4dqLszlrR5HzpHCWfiq3sQdm3f3P&#10;X9KrzfEDfcbXZVXHr1rN13wbdW8bNAj7nJ5ArmNP8NSwaisl78qhs/N0zXoRjFu4o4x/Ckd9L4qk&#10;nxIFODg1S1XVrie3/cljnnjrmtXTNMs5oAsYyVxz/OqmtQW+ngtjAz1NNyWxUpVHuQ+HZrjaTITz&#10;71eu71ll2sSAQDWJaahDHlg6nvtzio7nUkuJkjRC4zztNcbTuD0ijvfCmrSTXK23JP8ACR/KvRLW&#10;3kMSu3BPavPfBsthaFSqhpO7Hk13FvqqswXecHt6VjJu5tGLa1LqyOH27cCpAo3Atxmqc2owwjey&#10;rx1Gao2+uLeSfKFWLdwc8/hWT01YKJuvbyYzHyv15qaDzEQbs4qCzv1GQqEr2NX0vIgM7effrWkZ&#10;aD5WmMdiRuAz7ViX+rTQylVjfZ0JxXQpPDJjKhTUctjFNuOwYPXjrVKRMuZbHI3EMF0fMPLseCRV&#10;638PmZN5YDA4GM1bvdOaEIYl+UVb064aEYbp/KtYxS94ytGejMu40VbHTpQnfJyVryjW57H+0mVs&#10;bs8nPFe430sd1E0RYAY5Oa8813wTZ3d21xlByTwela/WDnnGVOSsroqaTfxtGsEJyf61f1B5PKAd&#10;dx6HBqPStJt7AfeJZfUU+8jZnO1uKTmrXR0KrzI56e03sWwVGfSqGoaYswDJGM4wa6rfaMqiVgp7&#10;84qnPJaLOMOCucHmsFO7L9ndGFomkrDcbZlDDPQ1v2ul6e0/LBsf3ew9KljjhZPMiZWHrTbZo0lJ&#10;+Uk1THGmtmjSt9M0+FSY7cEnPJ61Z2Q20YWONVJ7gc1QiuCJMFiDnpVi6lJjB3DGORWUkaKKjsJJ&#10;Mcn5iD2xVDVbqRYdvmuMDk5qG4vlt369R6Z//VTLdZNRkw2RHjrVRjYTemhZ8L30k8hjbmPPBJrR&#10;1jS4ZIGnUBGXk81UjtPsuPs7AHH3sVOtxL5LpO5O7170S30IaUo+9uY9nH5dwY/OAGegH6V2Gkyp&#10;HEoUHPua5WO3Bn8zpk1uWTBQozyfSqnaxNO50sF1uOGHtU0zBl3YrJjkbaDnr61aikzhd1ZpFyTZ&#10;Kx7037esfDZwKemDw3rUU9mr4bPFNpE3cSyl3vA7+tSfu5V2sMe9VbaERggkH1IqdRHnO4/nUOKH&#10;dMhk0u23bk+93NQ3WlCSPCdR0rQTHXPFPb5Qec1ny6hyq2hxVzo8yTN8p255qvc6C04Xb1A4NdyS&#10;H+8B+VGxAMqopWI9k2rXOBsvCsasXkzn0xxVfVvD7LzGWC969DZFx0x7VXvLFZ4iucZp3ZEqFloe&#10;UpZyW9xnduK1bfzZAEZWPNb95o0kcjsy5BP5VHY2Drj5AfQVV7kQk2rDdHtZo0GB8uc81oG1VnL5&#10;OfftUsAaNdrKB9BUwCMpDAgnuKn2ep0JXQlvZgws2ckioZ7UqgzlvbFXIGVU255p6MC+361m42Y/&#10;Z9jChhV5CGwvsaszaXFND94biOKk1G1JbdGdvPOBVRLiWGQqWbIq1G+wrLZmfHpc9rcjzH+XP93m&#10;tQxEwlVfjHU1qQKtzDuY8+hrJv5lt5TFknrQlcpK2jZizfa4bn5m3JnNWw2/BUfhU2FkTIJLVDCH&#10;jnK7Dz/KmkkU04rVlS6vjauGYnj9auaZq9tcrt3KHz06VU1yxkuo/kTNZVv4fbyCyyuGIycHpW8e&#10;RozhiHezRL40mjnjaNGyQMHFc3p+neUhLD5uvNdRbeHb7fk8+nPWriaRNFgSQ49TmhTSI0cuYzNH&#10;k8kBZOMVpKU5kRsf1q/Ho1rcqSoIb0z1qjqGntYRHYCFUUlOLY/aNP3kI14+fuhqntpUJDYO41yl&#10;pqjPdPFJ8pzgVt2bSEjgkY7Vty6m0ZXXMb0nltbHIyK5rVzbbDkAMvTFbIdli75xXEeIrt45pIjI&#10;QeelaQpJowqVUmWbzSZ96hfQcitCx090by5MKoHzZPWrdzO/2WNo2GcZBPNNSSaeI5ZSenHWt2m0&#10;Ry6lLV7KCCzNxExJT+HFYWkavtvCZMrzxzW817Hh7S5j+Tuc1gSWVq97ItuFTLfLzWc1zRsX0ujt&#10;dNvre4lIiOdyg8nkVdnm/wBGeZG5j68964Oxa802ZmZGcK3OOcj0rZv79tNtXedSqSjucVyxw8uY&#10;uFZXsadvqVxIRKi5bOCua6aKVZEXapVtvX3rgNLvZHjheJco5zwK6e2vJAhJzgetTVjZ2LjK73Oh&#10;RfNTa3JBqVvOWAeVlinas/T7pWkUFh83XNXIZ5obll3Fkzz3zXO52LLcWy6j3sNrjj6VVurbbtYK&#10;ThgTViRwvzJxnrU0MoZMkjkc0vaEtXEQqrqyr0rJ8c6fLq2iv5JAdBuxnnFbCJFKpCY3fWlSCRrS&#10;VJEO7acD1qF8SZUXys8f8Ga8tjfNp9xknnr7dad4516SS1ka2wSo6/SszxFo14mrTy+S8IDZz0yP&#10;Y1g3t1HbxPC+52weB3r1IqzTIhJQk0Z3he5uL/VmkuCQrcGu3RoLPULe0hSG4ifqxHK/WvNIb9re&#10;4IBI57HBrb8O3jm5+1GY5HUN0ruiupxTV231PR9W0y3kiWX5E3DaO3NanhS3u7NlRnDQBcqS2fwr&#10;z3VfFsd15dnFneDjg8E10XgvxC+57HUNyu5BiJ6ED3qcQnyaBKKTWup6hp7q5KSKm7rx1FXmEDA7&#10;UUMPSufsZPOXzLZThRyw5rSjkLLuUtkdfrXla3N1YvruaJt44xWbqdqkmxkbBU5OO4qybjzAqh8H&#10;viqc0cw+aPPX1q0+pdlYiubEh0eJiVIAORyKsQsYoli469RT8u0JUN85pLE7k2yANz2HQ0tyGiWS&#10;6hx8sirKvKg+tRfbn2q8qHnutNurCKSX7Qoy+OlZkjXMcgjjVlVuisKFoJycTo4pVkQfOG44qqzf&#10;vSu7JHb0pum2skSh24HcCpZos3JYDkioLjO6LC3LD5eg9BVtnCr83IIrJjjkSYKzfKTxmrNxcPHE&#10;d0eMDqOlZWuaqVzUs/uqM5Ga2IWUJ1B9q5qOb92jI3P8q2rW58yENxn2rKQNXItYsVkiMsKfOAeB&#10;3riIL64GqlPmUI2CCa9GLrwOSKx9d0K3uYXuIQI5sZyB1NdGHnFOzMp83LaJyvjaymvdFke3BMw+&#10;ZfrUfgS4ml0iP7YoWYDawGfzrR3OoFnOCrMpwaztPhl0y6ZZW/dE8AdBXqV4OdKyOa75kzqrSQRD&#10;au047GrEkaSMsiHDHqOxrLktp/LFxbsCGGQc1PYtMpWOXeS3IJ55rx1G0rM6m1YkF7AZng3fMpwR&#10;iqF6yrIBxjripruwZ7vzozhzwwPeqmsWs0YikUEZ+U98VTjyuxKlqyws+7KN0PSnKZFj+UnB/I1R&#10;iLLEVbk9s9afJeSRw+XtI447ihRLjIuxZOeKnjfgg8Ec1n2M3mrkZUn1q9CNsyB8Anj60rIe70Ls&#10;EyyAqeO+ajuGW4QoMrgdRxTTEI2LLwKhMixNnsTkmhe6Jsg+zNFGVZs+lVTG+/apJNX7yZfLzuXa&#10;BzTLVYmjM0chOB0NS5EMdbPOlsI5N3A4zU1rJLJhGHy9CKjsb+GcNGcbl654rTsPIe2LJgVm2PW1&#10;jivGWkKu+e0jAY8ntzXmA1g6XrIjviyBjgkA/Ka99v7NbqNl715x4r8N2yy+bNbh3X730rtw/LJW&#10;ZlJNbI5TzIJp5LizbMcnoa1NPvfss6Gc5jyMjOce9VJdBaEG4sZTGh6oei1DZaZcX0hSe52c9Vbv&#10;Wk6LZCstTq5rexvnLFlbP3WFWNNnuLSLyeqDtnOKy7TSxY43TiRsdc0+O8lt7wRycow+Rx2+tZ+y&#10;nE0i+tjd07VvLL3BYlQcMp4IrobLWobqLK4HrnpXN/ZYmgDMY8Sg596xbV7m1kf7OzSR59OlZ6dS&#10;lPl3R2OuQR3wElsqk4+ZfWuMaxbzXTYRzg8f0rW0zVZYQZJIznOMDuKsX/7qeO/hCuJBk46Vcatl&#10;YrmXQydLtV0+4YrHtDHJcDGaglWXUQVmYs2eGA610N5PBNZs+1UYjbiqcNh50GYCFwOMVuq3u6i5&#10;bbEaeEbldMeSdsKBkYwDmsCxvo7W9FoBtfO0qfUVfuI76SSS3lvJFCnoW7VmSw2Ud3ExGHQ5JzWU&#10;uS2hm4tfCjpza3rYaPKxvjvgirtrZuoDSTf/AFqoWmtqWVQQ6dCpPX3q/wDbIyQGIIYcYPIrnd7H&#10;RZrdl0QqMMrHrzzSSzKp6DaKgVvlG1if6VI9xCqYk2nPBosXCSL1rMZ1Xy+M8cdqRJbmOXypo2YE&#10;/KwqK2uoIFG3HrThqpmvPLeI4HAPt6U6dRxegprmWrLL3iebtVcN9OM1Ot8FQeZjB7io1uLcsA0e&#10;B61I62V0DErjd27c1vCpd6ozlB9DH17Tobi3a4QgN1yev4VSjvoZNMFpKwEsZ+UnuKtagzWzeU7H&#10;bke+K5zUoYzKXWba/OAG7V0U2crTjLY0dSfy7AvEwZyMEe3euOuoUjZEZDsOW3H+E+tb0E+y1Ek0&#10;3AGMHr9KqJcx3E/kwWysZPlUMN34j0rTmjuaSTsYniiCVjBHBwqx7unc96b4LuLm21mGOV2CMwPJ&#10;wM12nhvRWtL5JNQG9OhjcZAFaOp6HpsVzvs9vzHJUDpUyxG1ibSlrYzvFVt/aVwht5GWNMAqG796&#10;wNekt/si2ayKCBgt0FdJOp06GV5FJVwRx2PauB1LQ9S3+fI/B5IOePSujn6j03ZgWtpI1+1rNN8p&#10;O4HOVHFekfBfR1uPFSHa7RQckj7v0rzKz0u6GoSMEYLu7DOfwr6B+H+nN4b8D3ms3bYcRlxn+9jg&#10;VUZqckkclSSlJRRwvxY8ZTal4kuLGCFUtLNjGv8AtEdSa5ppYbjT5Gs1Bn28cd6wLq6aSSe6mkJe&#10;RyzfU1teF9kfMyH5+Vqa1Lmnc3UtTmJrG5muATvSTpkDufWup8PmTQbF5rhDcMw+ULxk1pSWKzTF&#10;kAPOetVLzdBIyNGMdFye9JvlYX6yLGk6tfmVilqkqucfZ35x9D1rpNUih+0xQpOiyzR7ljb5X6cj&#10;35rL0+S20rSDdyohlOSg9W9fwqlonh6/8XST3jzu5j6EHJJqefmdpBzOKuxumLcWerTqS5V/vI3Y&#10;+tdLEgkAdU4A5PpWDaW89tqJt5y87R/df+IY659a6jQGDuYjlATyjD9Qf6VE6qWiBDtOF7K72ybv&#10;IYcqOMnsa110SO+iPmxc42sMdDVmxaC2iZX2qwyBmrenXSlCFbqe1cE5z11L5ebcwk8IWqglok3Z&#10;4yK6jS7WGC1WEom0H+7zmo5ZpFU7SD9adCzyQnauJOuK5mmzohQjHUsyxDrGciopW8weXInA71U+&#10;1NAd3oec1M2oW0gAyAT1Gav3i+R9C1bxRi3KqMgd6pPOsLnLfX2q9FKkNsWQ7lY55rK11jIolg2g&#10;9waIsSVkWre7PndT1q/LIjw7XwAfWsnTsCBWkx0z7irU7oyALjj9Kdh3uRTwRom4HaM849Khg+Td&#10;uU49RVnKtGUZsZpl4qxWJxyfXNJK7sQo6nMeIr6aMO9s2WU9M4ryvxp4huLtDHJITtzlSen0r1G9&#10;s4dQt22Sqky5BUNzXlPivwXfTXzLDIwBO7IPWumGHtqzGtNwW2hxGlqbzVPKj5kyc+49a7rTvh+d&#10;USR2O0sNy7umaveHPh1NYyw6jFI7ZIDDHIr0my0uS3KkAg4B54GK3nVu/dZjBqas9Dz/AMGfDmGw&#10;8rVLmRWdHIQNz9a9P0fULCGRbJ1VXPy7TwPbFQNGPueYvlsecdjVDVfD801xFd2pOY+m05FY1JKW&#10;7LjBUtbXNfUNWSC6WJbUHJO18fe9jT7TX4p5PKhwkoHKMMA1hqbuNWWSKQoG4ypyKxdUm1S01JNQ&#10;is2MQ4PH3h7+9b04Rkr3GqsUdbLqGorqW2OPymYZKHoa37O+WSBYyvz+nrXPaHrUOoRB2GZI+qHq&#10;K3rC4txn5VHzcYPFTKo0bWb1JZo1Uh24XtUatDG+9cdeo71cvPLmgIWQA449q5+4WQHYQzZ44NdE&#10;K3PF3MpJRZ1MDQXEQ3EMvvUktpbmB2VF4BPA61i2ZlVQPYfjWxbTDZuz+FeWp8k7o0cVI5hC/wBq&#10;aMnHPFbVrbxyQiOcAqc8HvU09pBcN50aLuzzxisq+vJ7W8EJQY9a6VW9poTBW0kVNY8LxqXntgMd&#10;Tgc1wt/qF9aztZyYKK3Kn0r0231CSYbXIHauO8T6KZb43sWA2eR604e7K45x5FeJyl/rC2IUxRsV&#10;PVT/AI1i+I9am1CBY49wT+4TnBrptZ0Q3Fibgp5e0fMh55rj0h8q7ikCNlDyCe1bynFEqcvhJ9Au&#10;dStGidATH0bNdkl7PdCNodxI6j1q3plrpstp5iYII6L1Fa+lCxWZWWBUB4yT3rnnP3tCv3luVlqC&#10;2eW2RvmTuUI6Gt/TI1WJewx19ayb+68mMeVgnIFXtPuJGgHqOlY1KkrjUbF3yzuZVP0qndae8kZj&#10;fOGyKtBjjdu5FQpdSC4KSHjtzURrSWonC5g6hYm0kAjOfTinWbSK4VkIPUGunaGO5CkhWNNaxjVX&#10;ZgAAOMCtIz5xx5ouxlzXv2dohuIDfeWrN3MstqsgXOe57VwvinW47G/EbxytluAOOPWum027F5pn&#10;yKBnv6VVSlFJSuVz86aIbrT4pkLhQc4yP8K4Hxn4fZX3QLlW+YMB0r0eBXBOeBVK9ksnjlSbh8DA&#10;rShNt2OWVFvY888L2M8REjhvvD6Gl8WaX9ptyUByc5A6CukvGSG2JiG0DpXHa54kXT7dlYEv79DW&#10;/I2zouuRRkzkW0WSGRvOdio7nuKgh8mG7KQD94epBrF1zxBc3k7/AL1o0J+6pxUOi3m2UyMSWB45&#10;61p7LS7MVa9kz1HRWdArEkV0lnf+WMFwc85z0rzzTtTmnkVVbaT0A7V0lmrkhi+fWuaUe50qVtjo&#10;b+6mubcqrkE9s1V05prYKilhg561Tim2Sbd+QOhq3aTfvQQc561z1KTa0HzK9zq7C6nWP5u/TNa9&#10;rfNt2vgAisewjnuY8AFlGPyrRisblWDbXx9Kzpuysy3NGpbThjy2PStOC6IA7iudbzIfvKV7VI1w&#10;RESGJwO9a3DmRu3siyL8uKyZEk5rOg1OZZRkl1/lWlFdxtgk8etZubMZQvqmUL/zoI9x3AevpXF6&#10;trl3bXDRBnZT3HH4V6LMI7gYB/AisLVPDUVw27aMVpTmr6nNUlUi9DE0G7m1JSuCG9+BV6/t2jjx&#10;JnPoOtSWVm1ixWNDgeg7VFc3Ml0Tvj6HAPequm9AjUXzORu7V5LsnJ257mp7qzKRIFxkjsK0ngX7&#10;Sd+Qc/hVuRYFh3NgkdPalycrubwejOVaa5gjI3MCe3tU1hdKZAGznqD71Lq0bbjIoXb9OtULaaON&#10;x8oHXDHpVuV46G8W72Z06uuF+U5PfrVyKMTJtbpmsG2uC0e+NtwA6VrW9wVQNxkjmudc19TayYXW&#10;mxuc5z6e1OjjFtHwcY6VK05ZdynJ/lWJcXlw90I9pC/1rWKbMZOMDSs7pri7Cc7R+tdNFYWzxBmU&#10;FvUiszR7NWiEuwZ9auXtwbeIDJqKnkK6t7xl6u0UEnyY2j06Vl/bGDfuyT6VqXey4tCcBmz+VFvp&#10;/lJ+8VFxyADk0UoytqQ5tMaNQmWFVMhHHOfWrcOpMxUqRn0rmfE8ktvbtNGpA56dqydB1mSQYZjk&#10;dzXSo3RSqpu19T023vQygkkmrsd4oGM/gK4nTr9nY/N+dST6jKk23cR7+1Q4ltqx28dwrLkU9ZFb&#10;jvXN2t04jDMT9atwXwLgE4Ht2qHGxLimb6deKkRyGxVO2kBXg1YDcZ4qWhJWJJU3YwahO9Ac+tNa&#10;6MZ7VNb3CTemfSpSsNb6FPzyG+Y45/KpEuVJ+Uio9Vg3IfLyD7Vn6dHdCRt6EAdOaNBKprZmpcFJ&#10;I8YGaxrgS26EqMiteKBmPzNT3sd4ZWA2kYqbJDtfVHMQXzMx4HX9Kvxfvo8Hg9iKsz6FiTcjY45q&#10;VbGSNOOTVKSBS7op/Z3UBjyO5qlIZVJ2nnPFa6RSbtrKfTGeKqajF5PPA9jQ7FbK6IbaWRjtkBwP&#10;WnXf2dE3OuTTbO4Vgcjv0oukjusLkp75qFoxyfWwunzBiREePSqniO3VYHuDy+OD706xheC62qeB&#10;/KtS/h862KZ6iobs7omaUo3W5wNnqbI2ZAffArestRtnCsw4I6sKxdU02aOU7YyQc/SlsmCwqsh2&#10;n0x0ra8WrjjUvGzOrQ29xEQuCKqNZ/vNyMR7ZrPsJlAwre9aEVxtYMWGKzcbC5FuXbNvLGxgPY1L&#10;ON6ZHWoHbzCGj5zUkRkzg9KnQq99GUULwSjA69al1NVmtW3Y6c1duLfzFO3Ab1x3rJuJJoQUkT5f&#10;U1cdXoRUiuWzOPl06GK7aUYBzV/T7nEu3PHTiud8U6urXphj+U7ulO0S8ZXG9sg4rv8AZtxMqDVr&#10;I7eaRSgIIY9xXN+INMivUaZgF2ela9uWni3R8g9DTmtJGjbd8ox+dbUotLUmvFM44f2g0KRb92Bk&#10;gn0FQ6Be3xlmK73VT25AH9KwrK6vbOBJZJC/HXPb1pNC8VW9le3NvdKojmP3ge/eumysZ3bjdHVM&#10;i6jEzTMITuxg9SfrUFhpVxb3DpLI3HzA9eKkLWl7Ay2sybSM8N6c1V0jUvOuTAtyshxj5fT3qWlY&#10;JRbWpcOqzw3q28sKO0jjD9yK1PFFrPqk9u0iEwoACFOK564vGtddjSaMPA/Q46H0zXW2Fx50fGSv&#10;dWFclWfK1Y1jHVplWO1itVt/scjYzhww5Fa0s2LQ8cn0pIYoJGIMIGB2PSmT3UMKbWzwe4xz9a5Z&#10;+87m0Icoum3LSMYmUg54OMVv21w0kbcg7MA/Ws6BVliSX5WZl/hPSpILeUSkxtsz1riqRuwcmjZ8&#10;/wDc4K53AU+GUbRypSqMxmj2huFPalEyxIQ2OffvRGOgK63LEUnlsGhOME5XPatWDUE2gSHHGDxX&#10;OrPmVWjI61oGXJT5M5POBir5UaJq5Dr+hLq8W2O6/A9a851/4fXlrFJLzMRyMGvVUk8mX2xyPSrR&#10;VLuA7l3DGCDW0a8osl01N6nx9rUJt9TkhkBRkbDA9RVU3UsZ2xyEL7Gvafi/8Onmtp9ZsBiRQXcY&#10;6gV4O3mR5BHPevYo1VUjdHNVg4SNPSrhk1KBz8+HGQa9m0+K1umWZBg4yAO1eG2MjLJleo5+les/&#10;D68MlvGC+/j8QauXc5ZL3jvtF1QabarDICN7YJz1zXTxzQpZq6OdzcmuLt7b7bOofCx9ia2pEEVu&#10;0Czs68c1x1lG+hvCVtOhsm6s1AZZQWz2HSrTvGY/vA8ZrmraOILtbOTWpZx74ZMsAMYGawVLm2Zc&#10;aqvqixMxEW7oD0Iqpc3EsO1oWK7utXfKDWqxqSzr+tZGs3i28S4BHY5reNDTcrnvsX7TUSswSQnB&#10;9a2Iltp1y2CQcqa891u/GIZomA75BqOz8TP5yK1xjjoa5p02Eny7nqXlqIsqeo6VAWQttI5B9Kpa&#10;Hq0NzCqyMN56VfuIdrBxgetcyVhqSktCC+RiFdeMdqZDJujaNuR3zV8RiaHaw59qpR2+0nnJ5Ge9&#10;ItSIBCyldnAHbNaWkO4mdT0qqkTRyfLyvXB7VYjLJK21SCR19azZbd0aytyct34q1bPuyGGQOtY6&#10;SEsTJxVu1ZlJKt8p9eR9aV7aisZ3inTpZEE9rkMpzj0rFvLa4ubZopFKkj6V24USxGopLWMwkFAR&#10;n0/WvSoYzRI55wbehzOmGe0tYoJnZ2PAz3rWKSNFhVwwbcKq3TLDqNujAMueM9q1PM+cYXK559qy&#10;qxV+YcbrRmeZGRd3JbPepVkS6QKVxxkir0lpHLlsZ9PeqMMLpK4UDPesOW5ZR1azSO0muI870Gcf&#10;SuW0jWhqc7RrGVKkgg9Qa7hVbc24/p1rOn0C1Wf7baxeXKc7tvQ81pFqwpNr4RlmPkztGatkklBI&#10;BkH5SO1NgtnRtyrkY61KImd84OP61ndXHzWQ+aYxoSylgBniqu6KZeDjd2PrVtsquWHHv3rHlYJN&#10;IuSFbnjpUu9hN6Eeq2V20bLGcLnGM0/Rbe7gtyrjrVr7XGyLAxxKBz706C9+zguw+Udc1nqJQu07&#10;kK2hil8zuasx3wt48Be9TQXFtf4KOvPoajuLVY5hnBHr7Vehfwk9pqImIK5U9x7U3XdP+1DzDwNt&#10;Psba1aXzoyOO2a1WkRoTHt5A6CpjNxldENylueX3cbwl4hg+1YdmSJnKrznJHpXS+KI5Le/dmQ4b&#10;2rNi06byPtce11PXsRXsxqJxTJXYrearcnhqnuLNNQhRTIYnC4VvT61Wh2NJiRRnd+VatuqSTBBj&#10;kZwO9U2raib1OGlbxFps7QyTmS3V/wCHnA9q63Q76MKc9WXJXrzV+WKJZtpi3Z65HWr1lpWki3LM&#10;phf+HHY15eJlGXwkpTv3MuynSSVy2CSTha1tPvbWTNs8YK/7VZup6a1ohureRZAhywHFGlLHct5q&#10;kK5AFSpJWuNqSexq3FpBIrCPoPQ1n2MzWrmGM8H7uOuK14IXiK7mDK3UgYqtdwxR3PnqMsOlVKat&#10;a5ak10Oe1S6czuNhVx146+9cVr006zyLHkv3xXqlzZWuoQb5UKOON69R715tPod5F4gkV2aWFmPP&#10;PrTo1I3KnVcYXZU8O3UzE+YzF1A2sOoruNDW4kUs2WUD8qiXQbYWgaGNQ+OT6VoeDLSaMTrO2wDj&#10;JPFbOKaMPaO6uXo2BUNySPSpYYo5kBkbJzjGO9Sw2yxltzAZOACeoqO7jEF0ixNlWGcVxu+xs3Kx&#10;fsdPhX/WHjOcZrTW3tt4bavsTWK8rKMs+BVzT7lbi3bynyV4H+FNp2BI0X06KSP5WAPrWa+n3UJa&#10;UcqD29K0tPuC0IR8qe4Pap45HRvm5GacXJbFuOhiz2hu41e4UxbeMY+99ay7/wAP2t0iyQ7g8ZzX&#10;XSGG63L9096zfsk1rdbly8THkelawm09TCtHqcLdaTcCSQlnMY7baZ4XHkauJiAVBxz3r0aaCN4G&#10;ZlHTk4rmbrTY1kFzDHxzj2rZvQzVR6JlrV7iQ48naUOfrUPhmGZ9SMNyeHX5Xz29KSLfJGC30rRs&#10;CEH2hcZQ4NK9kdLvN6Gb4zCJdWtmu79423IGc1jeNY9S0uxtY2dGhznpk9Ohrvrm3t73yLho9zI2&#10;6ub+IsVxMkbiFlgjTCZHJJ6mtItWbuRO/N5HBWF7DLLuSI7xywzwTXc634judZ8K29j9lMESJtkU&#10;HOSOhrzS2uDa3+xYSEPqO9a1nqdwspUAFW656VeGvGdwU0/Uxm0eSEyySRq0ec7sVb8ORRyTkY/d&#10;+jdjV3UItUnZxYMZI8HdGfStXQ7e0/smNlj2XW7ZKh9a792c7STsjStLG3+zmSBeD1FVrq0hjBMk&#10;YfrgHqKntbgWFwEVcj0NTlReuzykL6461nOxrGJxU+mT3KO4cmMA/Keldf4I8zQfDU95ASXI5B6H&#10;P9a1NN0uKW2kQOMHOKr39uLC1NtK48hyA6nr9RXLTfvspx1TZy0tjc/aHvobhiFO/JPI9fqa1tA1&#10;j7QpHyIwJHHTNczrdpqNnfGW3nkbT3wAM5BrMv5rrT7aW4tGw45GKmpTblcmNrnUeJJ766Vlt3kT&#10;aQcqeQBWx4Qu7g2f7yTewPzYPK+9cDZeNpxAPNt1klIwzEcn3rW8HyTNeyXEZPl3Ax8v8IrGVOWz&#10;NI8sbO56RPeMkWdx3dge9PtdYYFMrlv0rMmdlsSbkHKcF/b1NR6ddWZi3yZLVnKnaNzqUnbQ3b+S&#10;K4J3oQGHasy00+4t7oyO6mIH9K0rWe3ki3IoOOuDUWqXXk2zIoGWI59qiLJkrliyuG3lF+aPHQ1l&#10;eIZp4WDQs209RWppMKLBljlm561Lc6bHdKfmyvUis3oybuxkW2qyNYKzKScfeA61Z0y6lng3bTw1&#10;U/EEZ0mz3mMvGOpFT6FrmnvaLhFU45Gf1raVrE87ui5IzpuPOP4cUks/mWTR7hvxj6Vdu761TTzO&#10;ACAPSuVvNQZmEkUf4dM0k4xLWmrZWNjfQzb4gDn9atpY3EyrI37t05JJxTJNUupUVYIDGy45HOas&#10;x3M10QkzOr45HYmtZ1ktGc7s9FI6DR4Ua22hRuH3jjrV3y7SRjbt8jkcZPaqWit5Vtgrz0IzUEc7&#10;Sar8wG0DAbPeuXm5rstQVjE1Lw/e/wBsP5F0Y7frn1re0Sz8m32NOZD0zV64hjnQgsA2OeetQWcK&#10;q+3dx1+tOU3JCjTaepdWBliLbQ4xyMdqy7jyplMaoMcgjHFb0P8AqipPUVitDJBqDYjJQ1dJ2V2N&#10;wSex5/qumahBrii1VokbncOh9q6rR7e8a3VJlG8dWHQ1uz7CRG9uueoOKIWkULuAGK6nVTjqQoST&#10;3C2gkMY3BT6jPIoljKvgRr061aEyq3bn9aWWVM7lwT9K5HU1L9myK0ilYbmUfyqW4t5YgGUnBPNS&#10;21wQo3dfpVxZ8p61nq5DUNCpaSFcqy4zzVHWbdrhwyYGK1JVEhBGAc5rE128ltFODn8O1Nt82g+V&#10;Naj7fT02DcxV/Y1Uu9Pm+0c5YY4btUVrqUjRbmRsf1oudZcQOGjOMdauM5plShG24s1mLi2eM43D&#10;ofSuFvNLihvJhJF97lc16DooaUbmYsHPrWV41s/s6NMcYxkAVrJ3MpKyuczpimPbjB9Mdq2xGZY/&#10;lHzEZxXNaRfQy3LRhdjqehOPwrq7G4hkcOy4C8DFCi7jW1zJn1B7adLWdZPmyVY/yrq9BmSa1Qbs&#10;nHpXLeI7q31Cdo0jYNEeGxjn1pNMvprW2aOSdsjle2R7106W1QovWzZ25kVH+U7qjaGSVt+QCOn0&#10;rFstTEhXjP410WnsrZ6g5/irmlTSehQ6y3x8NnFaETBwcntjFVrmRY1DHHNELrs3qQSO4NYuPK9B&#10;pHnnxA0eaeZnjjcnPUDqKt+EJBDElvKwD42n3ruJWimjKuqn8KwJ9Pjhn85YwevQYNbQi6mjMVF0&#10;5X6Mh1iW4tnzAdwPXmsUxSXM+85J9K0PFUd42nebCjZOMYrhZdR1oh1mt5ogvBcV0U4Qi9xyq0+b&#10;lbO6htIntzCQp4xz0Fc7qHhSwvmbzJ0b2qbw/eyS2rQyttYdCT1q7OY7JfMeVWJ644AqZVPe0Y50&#10;ozS0PM/G/wAPbSztXuI8ZGfumvLSI7eZo42zg9a938b67bNpMkYIMhU8A9q+ftUdmvHkxjnge1dd&#10;CTnuczpKlOyOu8PXCpIGZgQevtXW2F4xkA3ELjr6V5hoE0n2gDaTXpOjW8lxAJhzjqPWs6ySZ0Rl&#10;pobUCvIhkB49fWtfTrmxiZBJJ84AOAOtZlq08kS20cWccA4qvf6RqSkHym9z2rHm6ClOK13PRdJ8&#10;SW1vtjymCOwrrdP1qzuIwQyk15DoOh6hMAz5VenX9a3YLG5sZgUZ2yemazlCBvCqmtj0e5htpx8u&#10;0E1nXWn4Bx+GKzNPvpFCLKx68ZreEiyRehHeo5LFOCexzc9nJGxZaksFbblgQfWtdwuearGNc7Rw&#10;PWlyozSsyq8zRy/Q9KuWt8zLg4+p71SlXL4JBP0xT4o8DIcH+lZyiVHzNLbDN98DNAsrXbhY1Pv3&#10;rPzKrfKc1chLLH8xwaS02MlCLeiM/UNJ3uxVeMcVyusw3No3IJz7dK9AV8jrmoNS0y3vkzgB+2el&#10;WqrvqJ05R+E8rvZWFvubB9d1YTPbSMU+0jdnkA9K9I8UeFWmsnIwoC5wK8nvNPNldMojYNnBJHFN&#10;VVewOqr2kjakuxbwCOHn1rS0y6edQN+Sf0NcgJpI7hkmJCdB6Vs6XMOGXBX1BrZUna7OinUTO70+&#10;PCENtyetK8UCybmUflWfol4zEKW3fWttrVLpThthIwAO9LYqpG6uiKPV4YRtj9OgqT7XHfL80DbO&#10;+T0rJGlPa3nyguOpFbcKF0CkbSayc0tjnbc9GWtMtLeZWXaQvXA4q09nb7gF455zS6bEFlG3p3qX&#10;UdtuC2R0zmp5+YvkXKUNS0W3uoihbAPTNcnqfhhrCB5IVyOTkV0Ta4qyeX1I4+tSSX32u2dGQnjp&#10;VXcVcylRV+aL1PNLO9SG+2yOwKnkZrRTUoZrxY1+Y4znNTXPh2S51XdHbusXdumKm0rwzHDf58w4&#10;J6GtY1U1qVGo3FKxr203mwgKCa0ba1kkAZeAetammWNpAgVVRiOp681fDQxkBQmc/lWMqvM9EN3v&#10;qQafayouHzjsc1oLGuMFqiL/AC8NkUbie9TeTBiy2kbA4Yk96SC2SHJBpFLD5gTnNNkuQvHenyyC&#10;wtxOq8djTo5o/L4x9cVn3Lbm7+9Nh3MdtVGnzFR0NNZGK9R1o89lPf8ACqp8xIidpAHeoRO2e1U6&#10;di1Y0hPu780edz83Ss9JeeRxSyTLt46+lRylF7fHu3DBqKeCO4zu5FVrZw0u3dirZGMbWzQ6T3E9&#10;UZdzp/kj5M7c9ajjtyULdCP1rYEi4wTxR5at8wFZMS0Och3Rz4Yc561PeX6QgK2M1fe1Vn+6Pauc&#10;8S2cjyq0LHg80lZuwublRqwTW88PzbT/AFqjd6ZazKzRxqrckVn2TNDB5bZB7Vqac7yPlslTWjjb&#10;Y0cYyOcdltJpFkUrt6fSr8U8LIBngjNaGv2ENxav8oDkcGuEvbia1KwuGBU5Bql7yMvaWfLI7a2U&#10;D5o5OPrVyC4IPLDpXKaVqDNbhS2Ce+M1qQXEaLvZueuaTpu5pcvXeoTxvhCcY9aqTPcXfLDIPFVp&#10;9Rtm5zk/XrTo7qQpuhXKVUab3RDd1aRg6n4Xa8umbaC30wKpy+GdRt1xHtUk9q6my11VcxyqQ/bj&#10;irSXaSyFnK4710U5yW5zrD2XusyvDtvdWsOyVee9bceHXa4xVW81Wxgi+UgEDgD1rNTWWZxgKR/K&#10;upV1YG3szwLUtSvmRbVd+Y/l47YrBZp2kLc+wFfR3iP4f2apdXtrGHZgcbByPwrxaPTY9O1aWG//&#10;AHW0naMckVVHERqLQcoTivIydN1zUrKQ+XN8xGCGHWtvSNYmtJhJGoweWKjkE1galD/xMiY1+Qc5&#10;A4rUtbyzXT5onUeaRhWFaTJs72Okk8YRXYW1RFEysCH211egauBJuD5UoM46V4xp8q29+zzBlzwD&#10;jFdzoF1DLBcLD83A3Vy1qSSG6jctT1DTb+O4Z5UccgZU9qn1VftMKeXsEmOM9DXEWH260AECNJvU&#10;FSK6zS/tVw8K3UDqTgrkd8Vwu6ehrGsjT8MNdANHcbVweK3nt0fDFjntiqUcLQzFSnC4+b1NW1kb&#10;d83I7Vm431Lgu5dXDQMrAtxwcVWMcEkaybBIrDrUlvdBImk4x6d6nAQMrRj5GIyPSujDuMNWKqnb&#10;QxrUrb3ci4+TqAe1akUm8gdAeBV9rO2dS2wEn0qpcwCHEiqcDqBU1uWTuhwTtqTGJnX5gTgZyKWw&#10;uBDOtueBjPXmrFhNjanBJ9aW7tYZJRIVGQePauRl9NB+pRrdaZcxScIUI9cgivkLxJZLa6rc24H3&#10;JCAPbNfYdqo+zmN/mDcEGvCfih4Jmh1eS5jjOyVsgjkYrvy6ootxYVfepbHmHh+0EwlXB3HIHHHT&#10;rW1oVvqFnNCI2ZMuNw/pTrCF9N1FliO5MYZSP6Vbi1QRzFDGcBzmvRm2eXNSOxsdUuoiizA4VuT6&#10;1tRamuCTzkd65uS9trmCPavzqATtqC71S2mWJV3By2Gx0FcrjzBBN9TqX16KzhLycrnGR2qxbeLr&#10;ZoCEIOOD2rkZnjkTy2IZPf1rMtLOS8vDb2rHd0ANHLZGnwq7PcPCF2t5b+ecH0I6YqfxF4eh1eGQ&#10;wMI5WB+hNc/4RgudH06OGYkuw5FdRa6jGCBI20iuVVpRldG2HjzR1PHZNN1K0159JvpCYj0fr+Iq&#10;7p2gyQTSi4iYnPyMDkH6V23jI6dNPDcR4aXu3TFGmCGVQs3PHHODW1Vtq6IqQtOzE8J6aRmSWXlO&#10;wPJrsrSRZj5e7pxnPNc/aQNbzn7OuV/pV5A0TZzgn0riadzalBRNo+VHIEB+bNV7i3ZH3owwT61U&#10;AZ335qzG2wLuOcetJ3HKOug8vhCSuHHoatRQrJGHBB4qlPIGgJRTnHPtUmmzyBWikUZIyCKzaFez&#10;Fu1Kw8c96NNuBtC9qkVZGQ7hj2qk0TQjcoyQSapRVi73Wh0EZC7QO9TbgpwwzmsyxutyAHBOPyq5&#10;u39fXis7WJ8yhrdqilbj+EfpVKyvhsdtylQOMmuj8tLiFoXHDcc1xGueHtTsLCcW8x3iUMmRwy9x&#10;XRCXNo2F43Oot9Qt/s4kdgB9aktljmcyJ0NeayahPHKlkzkbSPnPQ+orstLnZrdFt5fnVela+zsg&#10;c4ydrGy0Aefr9ammtcpiM9qzoblgGduo4q9aXnmR7u1YTdh21KKrNEWR8Eg1cjK+T8yii48mY7gC&#10;Hzg1MbcnDLyPSs5CcdSnKkcylei5qhfaaotQUcZVsgkcirsp8qZl2kUqsskLhhwwxV8rsJxXU5nU&#10;vLEu112TKMZU4/8A11TeSSa2ZWBYnjI61e1+wdssjHdjg+lZ3hu4ZTPbXQyQco3sKl3tcalZ2Rjv&#10;rC6VcLuchM4/Guu07UDe6f5gPBHUn9K4fxbpYu7xmTPr04q14eupNP0xLWf5QDgN/jVSV0miXO0u&#10;VHX2t2sZ4JB4xt9a0mvvLUv1/wAK5SK8i+0KIZFYnkgc5+layzpJHtYgfWsnuHN0L+o2Ueq2Zzw3&#10;UZrz+e9u9MuLi2jkDoOqkV20Gp2yIY/MAxkHPavOPHF1HDdyTq24kcEH07V34W70kXCLtzCQ3Ykk&#10;aU4BJJxWpotzHNKZwp/dnDAV5lotzq+paoUi+SEtnJHWvULG1WCLzIQcgfMCa3xLtGyMOdSlZHSu&#10;bdk80R8YGDWdfNIzAx5IAySO1U1vmnWOBF2n69a04YdsRLN9K861jdNdDA1Wa6mgMUYfk9u9a2j6&#10;ZIlvHISFcDke9aVpdafEB50anHU0zX9as7awN1CUVQOmaT95pDdOU3dstyzobTy5Bhx0NYWpfbby&#10;5/0RcKgw3v7iuO0zxVdX2q7bg7IS5wM9BmvXtFk03+z45QyCQ/hmqq4WUVclvnfLEwo5EgszFMf3&#10;mORjrWcJ40dw0G9c8Njmu21LRrPUYt0Tqr99p61yeo6RqWmszeV50XbHU0qcVsRNctk0ZtxqltAj&#10;FAD+vPvWa+qmNy67gD/dPeqeofJM9xNG0O7+Ajgmi2j/ANDMk6BjjG0cV2QT2RMpbEuq+JpLWAR+&#10;ZudRwSOOvNZ0OuXd9dGZZG2qBgjtXLa9qEc18FUMYosgc10fgxUW0eYoSjtkc9Kp0+WOopVXflid&#10;pY6o11bhbqPLjq3rV+wnSFT9nBGT8w9azrCdPMUeXkMuQdvSi0mEerPvXCMPlIPGfesrXNIvudjE&#10;ymNWHymppbjag3qT71hW2q26yNbnaRxz3Bq69/FlVOGU9aiKsbO5bjk8uTcMgHv2rShZpEJwD6Vn&#10;RyxtCVCgj9RTre6IXywR/wDWpSSIiywJgx2/w5pzWdu/TA74pI1SUgIwBNV7uWS2uEQqeTxjpU2f&#10;QmVNPczNZtWjmCR/KD0A71UjimtUeTd8gUnHWul1K1a4sNyYMvUe1UUtHbTpI7j5ZiMI3YH3raEr&#10;rUlR5WZOnazLbD9780Zbp6Cuse603U9LMdwoIxkexrz+aymEr28y4JGBjp+FS6FJdW/mxTj5FyMc&#10;mrcG9ilUW0jW1DwxooR7ptvl9TuOBXLTpprIywYxkjjr7V3SQpeaRKh+Y4PH4dq4SPTY4JWjZi20&#10;89s04ScUJU4XTiipZs9q7SRAs2eMckCtCysvtkhkjHlT8sB2NSW8KpJ8ijb/AHfStaykt4nUqME8&#10;A46D3pvEuLB0m9DO1GzlSyeRlXKjIPQsfQVFZNutP9445rflWK5mVXBI7e9Xks7QQeT5an8Kc8Wn&#10;bQIUZJmNp9wsM6QtIBxnk9qt30dve7FyHwcmob7RGR1kt3+UA8Gs22W7stQxOpCMcbuxqZVItXQ2&#10;ns0aKaB5iNb9YH+YKf4W9q5zx/4QmOmJHaR7j94sDyD71263fk3EcZ4B6Yq9dTpsGVDA+tZRxE0Z&#10;uje9mfN9tp97p0i2t/bs4JwsmOgzW7outJpt4ltG2VducDt9K9en0bTL3948Sn04HBrh9f8ABEUG&#10;sRXtiec4IPpWntVPcyTqU1qrl/VLqaSFArsA4xkDqCKZp9rDZtiabcH5zjGDVi4tdSsjHG1sHQjh&#10;lwR+PpWta2UUkB85CyOOuOVNL2nu2Z0c6b3MJb/7PqSxb8c4DKcgitXVLtY7VJJOM4HHSuZn0G5s&#10;9e3FX8tuVbOR7VNq8lzcRi2WMsQecelZppvQqNRNM6/SbyF4E2TZ46ela1u7JMrhuDXl+iTXVpeN&#10;FM21OPlPf6V2J1CZLDfGpkI7e1ZTjZmkXFo6bVrZbyyLAK/PKnvXHf8ACO/6aCrOmDuAHHFWYdbv&#10;E2tINq44bFQ6x4jjSDzIfmmxwT0NOLewpwjLW5bu2jhgW1J3YPfrVu0tLSGEOyLhucvzXH295ean&#10;cK9vDmVTzluK6OHTrpiguJevQHt7VjU30MrxbNqJtIjjxtwT/d61DBBp4cGNvmJ9aQadEgAbk+tI&#10;1tFb/vASQOTzQo+Y7R7GiI41IVcjI5Irnp5pobl4WXa4bg+ta8N0rRhVOewOe1TyWFteKHkHzA9R&#10;2px03L22RnWl9IyeZksfypG1DEvK456HirqacYG8vIKdj61DqWmiTDpwwrZcpXO2T2uosp2luD1F&#10;XGuN687T/tCsIwyNH5cg7YyKhhkuYVXcxJTjLdxVclg50b0lxtI3KDx3psk6SDarckVk3TTFEmVi&#10;pK5IqqtywYDOMc5qfZsNEasvmJ1PHWpFuFwNpOapRzSTqQ3OB19abb7gxzR7NBzamxbzK3JY57ir&#10;sEnQZNY0bbcADhqtw7vu7uO1VFA2jWR/mIBpJrWG4iO5VYk9xVHzDHjn5s1esptxywqZoV1sYV5H&#10;HbloyoUA8cdqiijt7tDFIoYenpU/iyCV5gyBgF9qy9LLJKG6nNTzaEqS+E6HToFtWWNRhc9+1ZXj&#10;ld1s6tIApTj1rXhkyhJ69a5/XPLvRLBcS7JOiAnFKE+V6ieqseJ6rqclpqR+ztjDc/Wu58L6/b3F&#10;p5U0gWUL1J6Vw/izR7j+03SEMp3YyB1rp9M8H2ui+HJNW1O+MbbMnc+AB1wPrXqRpqoro56dZxbj&#10;Y6E3mmyS/u2DSdG471Hq09r9jR0kHmBsMuO1eb2/iWzhMhjkGSflwQcirepa7HJbxCNgpZckE5zU&#10;SpyvY2tHluel+HbiGSIuyKTjBNdLZXuMR5BXoOea8f8AC3iAw2TLIjM+7aMdxXR6V4iuPtSr9ndh&#10;u5IHaolQkhqUVbU9J1GP7RYvtbDY4zWZpk5jj8p3yR0P9KsxyXMtoPJQhSO/eqMVvKlwWlUqB71M&#10;UktQnOz0Nhckqyk+tPkkVe2SetMt5I9nBzj1qC5uY1bHGfc1z1KqvZDUW0aTNALfLqHAHQ1VmsrO&#10;/smUQqA3RgOhrGuLiW6uBFGCeegNbNkrW0Sxtkj61m0xSpxlujlbjwvNZyufM3pgsjf0rifG+qSW&#10;sPk+USex9PevaluBITFIisg9a89+K+ho9o0ltGBuG7IH6VCk+azMpuVKPuniWtaqXttrr856g9q4&#10;uZGmuCAOp4rpNSty0zK3O01li3/0kKgxzXt0FyxMpPm1O2+H3h+GdEllC8da7eX7BpkGFUbvX1rj&#10;vDmoLZ2yx7trdBnqakv7qe/csFb0471zTUpS1OjljCKfU7XSPEFmzKGjRiOoA5+tdNc6jbzWwYEf&#10;TI4/GvJrHTr6N1b8a6G2+2tBsfOP72ehqOSNzSE4tWaO70W6VifugegrVljSQ5OPwriNGa6hdSzH&#10;GeCK6UXrKgLDPHJzScTVcriXWt1bpSxXF1HKIto2+tU4L9ZG6960baWPhiwxUu5PL2Lh4i3dSaqy&#10;OAD2x61c82Ix7QefSs+68uPJkYlT3FK2gmc7qNzcG6IRmKg1Z026lEnzHvS3ctrEWeNhnHf1qKwm&#10;gf588nrg9KTSJSd7G2JmdR2HtT45WPAzVWPsFH41PFGw5zwaztYqzRbVtoO081JHOwIyTVSYOFyG&#10;49qYrNgbjSsxKVmajSCaMxnkHqa57XPDGntE00aEsAT0rTgmCt83StOHZImCQwNJKzIqU1UPIdZ0&#10;C2aJst5b5+VTxn2rFgRbe4WFSMZwR2r1bxZ4aOpQHyDtI5HqPpXm2o6JdaYyvI5kx3I5BrvVVOFj&#10;mi/Zy1N3S7fADBcH1z1robT92AzOSCB+FcX4c1Ka8uFtk6q21gVroL9rjBRd21RnIFYcrlG52+2j&#10;0N+OSJ36An1pt0+3leCOtYukStghwcj9aTUribzflbCjrz1rmas7DlZq502n3SqoLY54qxd/ZLld&#10;rtu3ds9a4+1vWZyu9jjovpViS9dAGO4VSpsWjWpqxaPpyzeZuI9j2rTjs9OhTdvX25rj/wC0maUg&#10;vk5/iNXvPeSIbd3+FVKMrExpwitDorua2ZBHHgN0rLu7WGOHzEcluvFZG65VuN2M9TUkty0a/Nz7&#10;UuTQydr6Fu3vnjkw2cfWrxuCcMpzWLZSF26AY74rQ89FfZ0J4rWMV2NteXU0VunKBfapoZGLDJOK&#10;5+S4lhlChioHFXEv2RPvNyOvpXRCEXuRc6BDuU+vtVKf/WH+tQ6ddea+5+B6083KPOUVSferlSvs&#10;JuwkmMFumBUK3SxHhlPNSXrAoQAd2OKx5Vk80Fkz7VCiqb1HzHSm6RrXcy9Oc1mrIWckDv1qM6io&#10;tfIkAA6YxTbdlVQSxwemaJrm1Kjoye4kZenWo4C0vNR3EgPyrgg+tPtNyjvisuXsPm1JjMsMgBXo&#10;KtrcoyAhvpzWVcMuWaQ4wetMspEYkCTiqd7WEtTZWQFc4I/WrCSoqjc1Z0UmSAGyR1NPupFUD5h9&#10;K4p6FrUuvICeOT70LHDIhJAGeuaowyfLznk1dWQbe2OlYWaY3FmTqOnxq2UyR3GMVTgmW1+9iuhY&#10;LIu0n8ayLzS/Mk3K3Tpkda0jPSzIUnFladxep+7YgCue1K03MyybWOa6FbXyUbb94+9YOo6Zqbym&#10;WOTC+g61UNyKsl1RjrarbuApYc85PWr9z5RtSocFiKo3UU0f+tYhqgaVi6rk4rvitCOZWsN2OjDn&#10;AxzzSrql1bt5atuX+VSXheILlQwxk1S+1RqN0ig89qcVYq9upoBBMPO3bXY81ai/dj7xP1rBS83u&#10;TGHRR/eqWG/l5WRC307e9ZTk27FQkkjRj02a5uCykMKsNpMwIEKk468Vc0m+WNQsyH61JNr1vBKV&#10;RWY+wzUXkiHSv1OnibIx2J5ryf41eFWa4j1a1X5cENsXnNetvCrfNH09qjurSG8t2t7qMOjjByOl&#10;ctKr7OfMjsUr3iz4/u5pI5TuY5PFMsAzSbscA13fxd8InRfELJbx/uHG5eOBXCzyNDHtQEHHcV78&#10;KiqQTRxVoOMuVmhrtmx8gW6By4+mDXV+B/Cd9bEXc8jKnRlxwa5fw/q3lyxveAukJyABnFemWniu&#10;N9MDRgbX4wR0/CsqkpJWsYOn7SSV7I3LCVrWeMRxbwvByvWunt7lpgrBQp4xgZxXm2keIWmu3RVG&#10;R+tdhpeqhrtrdkzkAjHYkdK4quh0R5U3qbX20pc7pk+Q8Z6kGprhnYpsDMCecVEfs7Q+XP8AKHPy&#10;nqTTLQtbyiMyFlxxms7rc15mS3huIYvL2nB5q9p8km1GO7bj7tSL++izkZ7H+lJGWiATZls8EDg1&#10;PNdA073uWTJMso8snB698VoJia12SYzWdHcAEFlw1Xyf3G4Y6VlJjT94jtV2vtxgg8e1aNyVlixg&#10;kgZyO1Z8e4yK3Q89qsXEn2eBmJ/hrKbZSvcrXE32WAzM/AOOfWsbxz5t74cF1boJpYx8yKefrW1c&#10;pHeaUYiSC2DketZ82n3Vns8sh424YA10YRLmTkxe0cD5zvL54byV3QpLk5BrMTUPtOpIjYHmP1xi&#10;vTvH3gib+1GuI4womOVULxWJP8LdQktFnhfMhHOBwD7V7U6lNLc460nexP4Wt4YYpmkdXyuOv3fe&#10;s2+jW1kkm3grvyvPWs2x03WtN1EwvG6ggq+7OCO/0q7b+H7jVJJYo7oxCI8qemfSslHW9zODUUyx&#10;ZF7hPMjOT6Guw8FwQo5kIPmbucisfwhpsNi7Q3pJct9Riu7t0toH8qKBV+QFSOtY1ZNJxKUZT6G1&#10;FOksgDORwBkU+8jjEgiUk8dT3rMVmt8SFVbPNTtdAXCMRjj1rg6nWpWRVl0uZ1b5gRngelXdKsLh&#10;SJJ4yMe/FXlmjMI5BYmrsyrLbxoML0PHerdSVjH2d5XZPbKqjjAGKkn+ZGHHTjPrVC3ZopwjE8+p&#10;zUs8zR53ZVTUre5vFkkRfgHOc9qWSZmbbt5FQafd7pirNhc1LeLPuLW6g/7VUS9tGXNK3YkEg6kY&#10;5onuhFKVKZIH0qG13NEu/iQfzplygjB3E/XPSs1EmztdmpDcBrcMow+MgZpgPnNjaQfSs2KQ5jYZ&#10;xnkVoKxjPzEgetK1jWOqHXqm0KsnQ4zWjaSK6pg5BFR27xzw7ZcNnoaYyvA42ZI9qmVxSVjUjkwQ&#10;pX2zU0jRyxmOTDemazo7jOMjAPFR3Lzb/k5HrWLRKasc9rmjRRXTv5KsHOQfT6VXsbNo28yIvXXR&#10;XCyIYpYwwqaO3tWhARdjZrWOI6Mhxu7nP2U7fOk3YkGqd1qTafL5ZT5WOQfrWzd6fJ9pfauUYZBF&#10;ZFxMM/Y7qMFR0J7VteMjRTsjTspxcRh1bDdxWlbXjhtknC+tczZS+Vc7FzhuBx3rVjuJIwCwyfU0&#10;uVbCjJdS7qyiR0kQduaoxSGN8srYBq8Z42QZ6HrVoRwXMZC7M9MgUabFNXZi6jeQzL/qssBzjvWd&#10;a28DM8mzY2M8960p7MRzMrLjnjmqkytDhsggdqr2aZEo3aOVvLqN7iT5VbDEcjH4VStlW4lmhl2h&#10;Q3GDit6+trGQzzBQrn5mwMfjXGajbXI1Nbm3kEkTL8205zVeysE42Vzp7DT7W2mWQS/QmhNQiF1c&#10;QzHaUPGO9Ykt0ZYVaOcKwBwWP865G712KO4aOW4zIWKtg4xRTw7k7sXJGKudTr96nlu0bbscjHeu&#10;ctZV1lplKMrngA88/wCFatjLpt3aKBKC5IyN3b2rbtYdLtriFkKqxHJxXS5KKsiZOb2Ocs9PvdPa&#10;MLb98Zxmuoto7u1s/wB8eCCxzXUwW1q+0mIOAc59qwviRqEen6fMygBggxgdRTp1eZ2aFCjK976H&#10;N/bgsgkRgCrelLq3jXT5GSyLMkxwMg1wlpru61kumUqpJzz0rkBDqV7qbz2drNKWY7T2xn1qHRU5&#10;u43XhTTZ71YrLcQIsRDbznJPUe1bC6BZ3Nr9nuWXrxiuA8B6P4rW4ja4Vlh6jg8e1ex6bZsPnmT5&#10;1HIHSuaVoStcKdaNVe6eN+P/AA1Joi/arFmMQJYsB93vmn+DdZn1DTknlugqJjAzXe+JdO1S8tNR&#10;jjj3xyIY1B7A155oHgPVLESZLgnBCjoDXbzxlDV6mNSUaUlyne6HrE4kDeY2wN1z1rtBqSz2i7sc&#10;9ea8kufP0azJIOV42kc/UU7RNZvLoBgW2q1ckqabujphNKN5HpOu+HrXULQsiR54PHNcpdaDPJEY&#10;Yz3wDjkV2Xh2R3tASxKfwmq/iBpLPLqMFuBjtTo1uR2ZnKMZq6OCHw5Q+esyhgyZD91P0rN0/wAP&#10;ah4ceSC4zNaEEq390dq9F8P6s0wkhucbgMZPer6PaXO61uFEiMpXnsKylVm5PUmOH6xZxuiX8K2z&#10;7sH5uAat+SJN8gGFbqK5XxrY3Whauv8AZrs9kx3bcZIHatGx8RW0loqs21gACM1rytR5jWKXNykC&#10;3UNlqEsUsoyfuA9vatnSp1ndZGY7emT2ryp11G48Vz3EMkr2ol3LzkAelepW2w2UbAlWK4b3q5bE&#10;86cnGJ0tiPkwJMiobh5oX3HhM/ezWJa3E0ZKJLn2z0ro7eWO7tRHKgDEcGsmzRjdPvCJAGPIPFdA&#10;ZI7q3DbVLetcvbQMpZScDPT0q/BKy3Cwq/zYyOalJ3Ki7rU2N7JEoX6GpxGsybcfMRWU91JFOQ/+&#10;rx69KsWN0Cd8Z3KTVS01KSZn3OllbktKxKA59hS29qjSl5djL/ez1rV1f9/ZuYR8yrxmuLhvbmOV&#10;4wCGDkEZ6it6NRPRmFRRjudq+nCaxdbckFfu4OK53xD4fEWnLqMbhHH342OPm9B6119jIbezjbb/&#10;AAjNcz8QLWTV1iVZHW2CHKZx8/qa6KVKLkZuXu3OA1S7uNPjD3EbRKxxk96TStWaa2dkLFV6HPWo&#10;dYivl8MzWs0cji3cgE8nb2NcxpusW9tCIYsr/eB9amrh7amtKve2p6TouqmYESdq34bgZGO9cNoZ&#10;FyFlX5TnoO9dDHNIrcqSK5ORM6YyZutdSRqScmkjSO6A8xc/WsxLgyQnBqSyvfLcKynFZyiVKzNm&#10;WyjkA+UZHQ9DWPa291Jq5VWYxA8q3er39qfvgqHcDwRVjepJZSElPGR1NRFuL1MZR7EOoBrcBkYh&#10;ccjPQ1lSXe0b5JFPcZPBqv4ov5LeI2vz7sjcwHvXOal9q8iKPeWQ+pxWnJzfCRNpaM6SXXrPaQxB&#10;ZR83cCq+m63594sa/wCqzz71yGr6ZdIIGjDZOA2ScHNadjod/wCdC0OSAfmwcVDglHcz51e1j0SP&#10;7LOiiSNWX3rM1GzitrtJI41ZTnI9qktbOaJlxJkdwx60mvNcW/ksIyyAenQ+lYxbWxTSOW1mzd9S&#10;jZE247qO1dHpsEK2hDEZxg56EVLazpOgk8pQR97POKz9am/cyyx5Q9WB7iqk2zVWWrJtdvdOtdHk&#10;8wZG07VHX8K4a2t9U1Ly/LiCWid3HzEVcli8y3EszSSGUjAwcYrYe6NnYxAxsiYwCFq4ya0InJT0&#10;TsifRmsrJhCnyHH8X+NdXBKssY3KpHbHNecS2moXF0JIgfKPQ5rsfDcdxFCkcrbgB1IonBLUIzjs&#10;jXE6ltkilWHQHuKfcRJNauuAcjircdtFcRrlsN7DmoHtWt5iyksOnNREqzMaK32gLyoHatCDzFVe&#10;WAB9aj1GXySGBG3+I4pLa4VwSHGO4qnG4+WxoGX91k/N7+lQxzBuAc0jrvhbaR6Gs8SGCXBO7HUU&#10;R7CUmWrmJjIHVwB6VA8ibT5ibz7UqziQFxwtUJmZn+QthT0B6iulIp2NGRFntVKKfTHes4WpkLAK&#10;QfWrUNxtCkH6CrMMw3di1Q5MOUowQyRtt9uacrNFPtK/ia0MqMt3x2pweGQhXUH0qVIlRaKctwyo&#10;VHQc/WrWmTxuAsmQP5U+W3hkKlRyDWU8y2928bbVK/MM9DWsY3WhT3OgLRswycitGBVaMFeD6Vyj&#10;6pbF0RZdrHpnpmtzStQjLBd3Jx71rGlpqLS5e1Ff3O1lByO9c1L+7k3bentXU6lPDxjk45FZT+U5&#10;OQDz0riqx5JGcr3K1ndKWCn7xHHvXM31hu1aW5lm3Evzz2rqJrWMIzQsd56DFcrcWt8JizKVL9c9&#10;vapilJiktFzGFqtna3GvKspYRR4fOeCQa4T4nahqHia5+w2aEWsR27AeDj1r0TxPatbQDgmXADGs&#10;O4jhskBSEZZc565r18M7Rsjnmk7q9jx6Tw9fQTqojLk4BxW1H4e1WKGKdldVB4BWuzsrhDdbpItq&#10;hsgVv6vqaGwjh8n3x2FOtUcXoEYNrcyPCmlsY1Zo8MrfMGFd5pcMCyMwUHoeRXH6NeJvOZNhx0bu&#10;K6K0kkPzRP8AXiuWriJbHRCnFxuzt7W8HlhWPOOg6YptzcwBWdvTmudiluSF2uffNPmkGMOTyK5b&#10;tstWI7+4mmcG0LDB/hPSprZ32/v0aQ+pNOs4mMfmJkcdzWZf6lNFcGLyDlepHSolHqOLV9WdRpy2&#10;8YEmV3dj6CtAzQyKF3ZI9K4K11bzJAjPyDxW9Z3aYDBuMdc4+lZSUrHRyK2h08MUZJK8k1V1ewj1&#10;Gza3k4JGAaq2eo44Yc9jnrV+O4EgynNQpNGM6aeh4B8QPCE2kXMkwU+Wehx1rzBpJI7ttoOeOtfY&#10;Ot6Tbavavb3CjkcE9q8b8a/DqOxkeaPYUHOV7V6OHxn2ZHmSjOjK3Q8wtpppWBZjn1rsfDl5Ci7L&#10;nqT94nA+lcTq9xJbXTWwBjVfQYJqG0vJkkU+aenXNd0o88dDppzW565HfxsNkbdD9aJLllkyoyMV&#10;y/hrUIZoTI78qOcVtRX9rIgD3Co3TDHBrm5GnqbNvdHV6PcKUXOGA6+1dAZLd7X7mWArze11LyZc&#10;KRt74NdRo2qR7hvlBDc4J71NSVloNzuguvta3W5NwjJ4xWtYPc/KHyRUct9E+GUZHsKtWVxC7Zzg&#10;+/FTz3RMW1pcv/vIlDA8VR1a7byzjt2z7VoW4WRsb1+lUtVt7cvtLjPoaLlTbtoc5PN5o2Hkn0qW&#10;3AjAxmtuC0sig/dqSByam+xwSfdXgdMdqTdyY3ILW6ZUGe1XlvFwBmqMtq0aZXnnpQke5enI5xU8&#10;prz3NeKYMuccelEmAuV5+lVLcOqEfjUkbtkD3pWE0WEG7GauWn7puOPxqCNMDPJyO9NaQqeelDRK&#10;0epuQFZB94c1na/pdrcQPvjDAj06GoYbtUOecYzVyLUIpYirEAMKIpp3JqxUlY4nS9D+wzyXkUYE&#10;TcAkYNOlutOjbdcXQJ9FPFdzqNlDf6etunyrtwTjGa838Y+GPsUYETOmTkE8iup1I/CjkjJU9JIf&#10;/alkzN9ndQm7GKzNQ1KGafyxJnaecVzMW2GUh5fLceh4Jrb0rR0uJTKZdzkZ9QKl0V8TOn2jaVkW&#10;rC4ijkwoJya055DKowaymsHhuASGx/KrEjNBHliRxSWiLUk1Yhv2jhmXdy/cCrlpqT7NhXaD6VhX&#10;s/mMGycjpmrGmeYQGb7lC31FsdOszNFuwRgfpWZN5k9xxnHoKuIzyRAbeR+tT6fG/mZZcc03FX0Z&#10;m1dkMVw9r8pXK+tTXDh4vOHWrWoeSVIPOB3rLupHMQjijDHtzWnKkW56WZYTZcRI7OBwajFwiDGc&#10;gVXEJt7MySSbW5+XPas2e8aS1LY69KmKbncV9DqYNWt4kCryeoJ7U+31S1L7mcKe3PU1yNpJth3S&#10;dR6mo4HSS8PHBIwK7LoG72O/t7yORwcZz6imXzKEDbc+1ZLTfZLcOzqAR0rKuNaG4lpMr7muDEOz&#10;NFbY1ZP3zKI1ZSTVtbeZCoLArXNJ4gSV/lbBH6Vat9Qmkctuyo/lVUn7pPKk9zongZYtwx0p9rN5&#10;cX7xuveqqXytZ/fxjg1Be2d7eW4ZC6Crpy7iqLkC7kNzIyxyceo70WFlLEwJYkU2Cxls4l3/AHz9&#10;4+pq4kkuRlSCaiq1bQcLPdluABXAJGfWjUTG2AG+b1qFZMPlwQR1FVLhmkkyhIx0rKmk1cuUrMtr&#10;IyqMH8atQTHZluPpWckuUAb8abd3scSBAw3dx6VztJyNefQ2FvI8Nk9Bio31BFH3hXNTXi7eG+pJ&#10;qm16dpZm46cUqkFfQ57s6i0vIbh8KwJz+VXyI/KI4B7kVwlhqMUd1ncVPrXUpcebAGU8Y4Oalpop&#10;K8dShrllE5yqLnHUday/7JUxCTByOeKuX+obH2swU+9QHVCsBw/B9q7qHMkjHkjqyhf2qshWRtuP&#10;U4rnNRxajKxg+9bmpXLTAsCrdMAVR+yy6kpSOPOPTtXU4O5m31KFoJLrC4CH3Paup0vTrfyFXchf&#10;GcmsD7NPZ3KiXhcjPY1pz6nGtusMJKt/WsakLs2hZxua11aq0flR8kf3e1c/NLa2cxRlJbOWJ9aq&#10;6prN5Zaa5i+eQ+p6VxUOtXFxdDzpSzE8g9PwrSNBLUmE1zWR9BrceShZmGAKsxXMMhwjBmxmuMtL&#10;64utQltmUAdQBzx71reG5Nt7IJIsBeFJ9K8OUGldnVKolohvj+xtLvTo5rqFW2fxHqBivAPGtnpy&#10;XDNb4B9F6V9N+I4Y7rRpV2hgBXiXirwclwTcWecfxLXq5bU92zCv8Kdrs8fZ2iUjAGa6DwOtxfTm&#10;38wKq/MN3p3xV/WvDa2toJGIEgHIzWdYXyafCqxLskB5bPUV6FVXjoee1J26Hc6Ppsmk+IHFyg2S&#10;Rh4z6qa7GzFv9rSWJQztgZrkdD8Q288duL5RIFjKq6nla3NHvLGa8SaG6xGoywPABrzpQd9TSMUk&#10;2jsNRhjmMbLwyjcB6GnW21ruONh/CSMf1rNMkqgXMIZ05yQd3FTw3kDSq0bgP02g1m7WsdOjRv26&#10;shxj5c8Yq5D8w+ZOhzWfbT7fvNuDdK0rHoNxyprnmO2gTwCVwQvWmTPPBKsRI24PWrscg3bcVmeK&#10;JCtuGjB808DHas0m2Cjd3LdrN8w3+vWrGswi70aSPJDgZO09u1cp4fnvbhWSZSo3cFuMit97horO&#10;T5iSVwBmm4WkjOjWvLyMDQNYnaGS3mz5kBIJxXRDUZPsqMsW4nt6CuE1Cb+ykN27Mokfkmr+leIF&#10;mj8wP8i9B6/Su2dHls0i4ys7G14x1y0S0twyBpTgKrDmr/hrUetvMBj0x0rg/FOpQ6je2MR2iXeC&#10;mBx9K6u3tZrdIrpRz3U96KsEopBOaU0jU17w9balMJ44Y846hcZrlU8Ivb3lxLHHsL9q9C03zPs6&#10;8c4zyao3RaK+WRyRGOox0rShVjy2ZnVgp+8jzDXdB1C1nE8EJ2HqQOap6TLqNpfSSXqv5QXIJFex&#10;X1ot3AZIWGMEY9apaTbWd1A1kyxSFBjlckH3reVSEoXMZRkmrHF6ZqMN0pEh3KDnnuPSt5bWzvbc&#10;PGxyBwB2qvrfhu1sz5tqCnPzKtJpzNDBuh+cDtXHOlb3ka2d/eRoWeniKBfmZnB/Cr0ZZUAODjpU&#10;tiyzR7lwfoaLiEpyMn1rF7miQ9FjkUMVCkd6WWKN0Mcg3A9KpjduCjjuamd3GG6hanYuyZFHHBAQ&#10;oUKc1P8AaUhba+Tmm3McVwgdScjpxVWSSNsJJncDjOKpO4uVLY2laMqvy9ahnTfKPm4piRuqjbll&#10;I4qo9y0cpU/kfWqhBt6BzJrUSYzQ3WxOmOK04GlnhCyAH3FZH2mSa8RlQMB1x/KtmGXb249KuouV&#10;GcZe9ZFm3Ux9gR7VbSTaN3Ws6C5EzNGvBHanCR8EZ+X+tc9zXRmg7xSSDjA7U/aY7pfmzE4x9DWZ&#10;FOM/vPlNTvLmHcG+6eKmSvoS432L88bRHHJXGc4pbadGAz1HX0qOzuTJEP7wNQ30bRz+ZCMbvvDF&#10;Z+zEolxJS0r7GDADlarXek2l5J5rK0bt6HvUFk/m56hwcVqRuU2KwyTzQ21sD5XoYMNpcQX77oQY&#10;oxkMeKstfQn7yFfXJyM1tXDrJC0LIdrjBrnr/SwICsLMSOnPOapTi3qTogkkjZwEkBB6AGrVnIYc&#10;jdn1rhb26udPuxHKTsz97OCK2NM1LzZELvnA/OiW+hKrRTszfvNVtlkEc2N+eOKr38UVxD5kTHnq&#10;B0NWbzTbO8t45lUiReTnrUD2+2EKjFcevSr9pe1ipTbeiMC9t1eKWHlWI444PtXnc63enXksYkIj&#10;ydu7kV6H4rnNvaDLAsem3rXDXlrLfwSQrkSYJU9+K9ShFOGoNaIz73zbqybyLjy+OdvrUGl+Gf7Q&#10;tWaWPMm3h8dfeuYOoXEE5gdnjuYn+ZWztb/Gu/8AD/iZY7HBjAyvJ/wpVpOmrIhx5mkJ4d8C3kM6&#10;ySybYSevetmbwnetf+YLxhEv3fSmWviOVmG5gBniuk07UlmhVZP4u9cEqs7iVKOyY+0umsykJXty&#10;fWuT8cSXGsObBYNr42q+O1dtLHC7Bs8jkY61I1rBK3m7U3etKNWzua3kotRPMvD/AMPYzY7LgrtJ&#10;+ZCP1Fd5oXhvSdOtxHb26AgDtWrDZLHHlZF2n7wJp1mdkuVdSAe9RKcpdTmWHjvJXFWV4P3aqEHQ&#10;Yq0LqVYGkCgkDpS3iwSBW3Yyab5LKuVbIPaiKXU6EuXZEdvfLMDvA+mKuQPbyAKVBA6ZrIKGOdvl&#10;2g9MVLC+Mdq25V0KXmO8R+F9P1i3KgCJscEdM1x2kaW2hX81nPCF9GI6j1r0S0n3KFz9Kr+IbD7b&#10;YHaB5yj5TWTl0JnTTdyDQBFt2IRg8ipPFVtvtFBxnOAT2ri9FvtQtrzyZkkVQf8AWeldRqrSXNmm&#10;2X5sZ4qXTfUKTi72OIuvOstSPzNhRkVqaTqAuXJzjAzyepp+oW7tahZost7j+tcjr91e6bADZwja&#10;D90cUQhzMbfL6Ha3H2a9z9qjUsvAOOQK4XxFocccs0tjuaFh0Xgq3rW9o+sW2q6JEWby7hRh+ehp&#10;7W7pGZGBbP8AF611S92OpLSlqcD4HkuNP1GWy1CEyQTZKydwfT6V39s0CwEBsYP6Vh3FuvmGRY1X&#10;BJ/Gmk3Hkt5fIJzn0rGpeSujKmuTc6F1t4iJlkBA7itSC6P2YSRhdpHBrB8PW7XMJ+0g/L0BOPxr&#10;bjQJHtXGE7ZqYm0XfYt/aggEjKcY5FY9hrUs/iFtsZMH3c45B71chkMiMvXnOT6U2waC3cuqAODn&#10;HrW8GluN3dlE37pFaDc2ChXrnpWDoM03mSmObMasVHrVz7dDdSeSDmM8EelU7yKO3bEXBPXHHNF0&#10;ayi+h1um3X97rUl/p2nzst15e1x1Irl4NSHyp1YYG6tz+0I1gCyNk9+eRXNezM5RUjat13W4Xdnj&#10;vWdfDehWRcKDg1HYXTTOy27F4+596NWv/sxRXiyCCGGOa6MPiLSJcbqxmywxssvmIPIYFGUjqDXl&#10;3i3walnqX23TWLQsc+X1612+u6n51rJGrOg7ds/Suf8ADGpR6ldvYXTNFtP7lieh9D6ivXc1KOph&#10;KkmQ6RcLY26q8e1scqexrZt7veOeN1TalZQ3Ee3YgkQ9uma597iaN2VlPy1w1IW1R0UpNaM2tRuo&#10;7KINnap64FR6VqEd2jyR5O3gHuTWCJf7R3weZkA45PQ1oaFHHZt5bMG5/I1heN7M0lU1SRYttSkO&#10;oui53KcEn1rpLK4lT5pAH+prnGtF88uh/izmt/SpFEgWbldv5VjN3YKT6mtdQWt7bEvGGOOves6X&#10;TLdmDx5G0Yx1A960IpolhPzAY7VWlcxxvJklMVpRjymdRJ9ColrDJHtZQSPWlsHCSPHHk7elRWuo&#10;RzAMyhB6k1ZtFjcSMr4lYcfSolTfMLTRlxZlDgseM8+1aJubd4B5mx0PcjtXNsswDCVgSOc5qeNo&#10;5rMnzQrR9B60+RKWhSdy7ZWcKNJJGwZDkkdq53Xr+xhIilH322gYyamh1JodwDblbPQ8A+9cpqcq&#10;XmqO2WwvA/CiNKbHNxUNDrVvtOW3iURgnpjHSrqalYyL9nNsj7uoxkCvPka9uNSSOFSoKlBXRaPb&#10;m1uVe6y23rzwKxqQs9yVUi9Ejq4xb7fkjVeMcVUW5aGYrwRngjpUtoqyKXQ8dhRDbK90c4xnBzUr&#10;zHdLZGjaSSygSDIBHFaMLFSQx5qKKNFHBH4VYa2DIH6H60NroaczD7PDNneqkHrWXqGhjeZ7T5W7&#10;KOATWpFE7dGBParGGVcNTTY7JnOw+bCQk2c9xUGp225lkjOM9cd63ruxWchw209/epoNPhMRU9D6&#10;ULe5nynJQrIg2AEjtVcs0VyVIIBNdNc6fNCx8tA0Y53DtWFrNjNIPOUlGXHTqa3Ursm7Q6GNHfrj&#10;PapMop75zxVOA/uwwJDDrzUiF3lA5IPf0q0rllzdx1JptukjRuxAJU/pTcRruBftkCpILhBGcnB9&#10;KTVloVyk0EcjHDMwT61geM90c6Kq7XVMA9ea6S1uonQIeuOtPv7exvI1aRVc+vcU6dVQeqJqQk46&#10;HntjqCTP5M8JZ1ICnrk10MWoy2URLwsPTjrV5LG0hlJSFTnjOOa0447e4jEU8YK9Aa1nir7Ixgqn&#10;U56z1yWaYrKOc8Y54rTS6O4DqT0NXP7G09ZN8KYH930pq2kEbZVW/E5rim7s2jzdSMTyKw64q0Xh&#10;mVdwXI9qUrEcfypsccaylgeD2qDSxieJNKlu2DxbWOOQe9Ycnhu5mjIlYEr93A7V293wMLkmqqTK&#10;p9T3ranXlBWMJ4eMnc8Y8V29xpIdhExxnPeuYt/Fd7PPEj2ijy+Cc9q+iNa0m01azkWaJRIy8HFe&#10;dDwnp1jKGktwW3dcda3jXUviRg41KT5VschayX09yJIrdlB6Lmu/8KR3z23meUfTB61p2VraWsG2&#10;O3jA/wB2tOxkSMBgmBjkDpWUp3Kip31ZBYQzlnWTjn5cDmtFdN3n5v51FFdhpsR8EHkYrRjnVu/P&#10;tWV2aKN9Ce1t4oYQoXJ6ZNR3emW80T/u1LFTzilRvnJ3HHpVpZ4wnXIz2qW2WqZ5xd6Jc296zxrs&#10;HfjrUtutz92THHTNd9N5UnDICO4xVB7S1kJ2AZz1Hai44xlHqYtrcY+UNWna3e0ghiD3xVO9tPKY&#10;lVCjuemajsiC/YioaujWMjqbefzk3LgnvVbVLWO4t3Eqg8c/Sp9HHykcEEcGn6hHwynoaxtZkVYJ&#10;rU+dPiR4ZCX8k0MeEzkH2rkRodwzYjQn274r3TxxFCyhSwUk859KPDOg6esSSTKrP6969SjiHGGp&#10;5yoSi2onkOn6DqnlmOygYsq/MPatrSfCd3NIrXIOf9oYxXt8en2cW0wwxqfUDrVS8txG+4Kuc8YH&#10;eolim9i1Sn9pnH23g2KaFRDG2QOMCmxeAbuOUSrI+0ZIBPSvQNHYFgXOD7VfuplVgVw1Z+2ky3Q6&#10;3OJs9Ma3QpLby8dc8jNUru3vWu/9EQ4B6Y/SvRQ8c0H+rH5VXaOGIGQRqPwq+ZlSg+5xEn9rKP3K&#10;4YA5GOaw5otY/tBZruWTYBjHcn1r0p5o5SVSMZx1281kT2XnS/vC2DxVQqEtS01M/TJS0YXJz71p&#10;wo7A8kj2qGWyFv8Ad3N+FaemeWGBkOKpyVrm6lfREECSSShGU49cUzUN9q2BgDqfeuotLe1kYMMA&#10;/Wq2v6at5b4t9u8frWftFcTUoq9jmrfUFdiu3Poe1WVZvvDORRp2gz2mTICwzkZ7ZrSeEMn3SCPS&#10;rTT2Bzb6Fe3l3EDnNLefc4HJNEe2Nvu4PepLjbJHndtI7UxuV0UEACNuNOhAhVSxxuORzTJZYhJj&#10;cCelSRwtcE7BnGK0hBkvRG/pVwGC5OQe1XNRhtbuBopowQema52FpICAucjpVg321C0rYAH5VnyD&#10;lCE1qcn4m8IwmZpYWUL6Yqjp1u+nr5WSGHRgOK6O61y3kRo26E4BpbeKzuUy0isvsa2pRm9DJU1H&#10;4TCubxZgZPk+XA4qlNG10wjGa6C80ldx+z4+tUWs7q1UyiMsR3A6VpVhyoxT194oS+FrhotyIzHq&#10;QOprY0zRVt41jlXHHeqsHibyflmDB846dqvNr8ciKwhLA+nGa5Kik0dMOXeL0JjHbQ5zgH0qN7y3&#10;UHy8Z+vFZlzefaZSFO0dPeqU0sNuu6WQevJrmd0aq3Y0XuFJO/5gaozX6xOfLxt/nWRqGuQ+UyQs&#10;MkY+lZlvcSSfMZCy980QdS4pJdDe1W8+0WxUN16D0rm385JF8wkjPJzVywZnmZ2kyB0HWrphhlba&#10;+3HU13KU4tXMXG+qM95GWPJYnBpmn3n+lApkDPORgmtDUBFHFtVVYY9Kw3vLeKQ5U59ccVvKcbaM&#10;lNqWpvXtzPcAIZCwA4qhJatLxuz7Gq+naplm2qCSOpFaEDMRlxgn2rKpBuzLtd3HWVisaney+oIN&#10;TxToG2Z46ZqncxMhEqNjPHWkhureNcykbsfKMd62htqLroayTskifPkbhwa6GPXFWNV3Y4rjYroM&#10;Q8gXA5606O8WabbjocCsnKz02Nbu1mdjDqBupN8jDk8DFXmuF3D5AfY1zNs3yjnBHNWrPUAzkbsj&#10;oK3fLOJFuU6X91JjKgZ71BOYI3KgE/hVa0n3sPSl1OT92GXINcN3F2Q3bcbPIkalhjd2ArmNQ8xr&#10;xmwSOxqW6a9kuVCyNsHTnFaVtpwlZVYjJ9aFFbhzX2OU1O4CHaz7fYVUW/jdCschZvQ966LxH4fC&#10;yK/bn61zg0N0uhIu4r1yO1HKuplztvYihMxmViGIB611NrrAt7Xa7EED8KoRRIqFDkYrI1SXLMke&#10;cVcqXNZmiqezVg1rW985Kn8+lVG1C4ljGXOPQGsXUY5N+VzjjNOsrhl+VstW6SjHQxi+ZnX6cyyW&#10;v7yRVb3bFaPhu7XT455XkjYZwCDk1ynnt5RCjtxmtrwtaxzW85uG9xW8KumxbWr5TO1fW2vrhnw2&#10;3OM9MVZ0uKOcLMrbuOD2qWXSrJraddxBOcY4rH00yaYphVmZMnqacZRuTTelmil4xu5oSYUBKkcg&#10;VkaHpjTXUUzE8tnFW9Y1BHnbcv0zVKy1RIroMzgAdKrWWwqUVzXbPYvBNvJNMbmddpIwBXTSwJA/&#10;mL8q9+KzLC5iRFaF41AGMDj3rN8T6tIsB8plyxxXgtczOijTtdyOil1KJbUKrBlfKt9K5maAfaOP&#10;9WW/DHvVLQrxruFUmOxQeB61szokCCPdvBHU1rhpck+Ut1FNWR57430Sa4LTWzMMdRXmmqaPeQNl&#10;4zjHXFe2awJmuVZMbOhGODUljb2N3D5NzbxsfXb3r2Y1LLU56ur0PBLC+uLGYfMSpHKk9q6vTr2z&#10;uLZZI5fIYj5hnkn0ro/GngSzafzNOXytw3be1cPeeGrmzZudpGD9aU4KWqIalHoei6dePZ6VD5bM&#10;yn5R6V0ejaWl1Mt9GQJBjOG6n6VzngSS41XQPs8rREx8cLyK29E+1W195ahk2HJavOmt11CMnKPk&#10;b3mtHqLRyfcIBwe1dBprL9lBXaMcVniGK6k+1SYHHNSW/lxCJC4Cs2Bk1yTOlPU2BnJcDt2rO1W9&#10;tVVJLhcANg8VbWZYZDGQMdj7VW1Gzt7sAk9+gqY6M0TVjJmvx5RmhTCCmy6h5lpvVmXjnNSapBJa&#10;XKtbRlomQBlx1x61lakpmhYRJsz/AAj+VddNqRxy92Rg+MJXurCOLcPLOcjdUVjHY2ujRq0kiPgZ&#10;UDIP5VL9gZtsNypCZ45461cdobSSOKCFcoc5I712za5UNz5mmlsVodIna5iuiFLBg0RI4rvbC+lc&#10;GC44ZACR6VQtNSkltV/dqfbjFaFzbwTD7UUALqATXHUnzaMIR15r6m5ZagWQAHJBq5JeQ8ecoII7&#10;jvXKWeyzvlh3khvU8YrW+0RySBJMqM4HGea5+V8x0wk9mbkUcM0DLA2MjpmsjR1aO/m3R7XB+8O9&#10;O0dDb3FxFJKCTyD7Vi6DrUi+IbvT7hNzI+FcelaezlZhJx5Ls1LuG5uLs7GBTuD1qlJoslqwuI1L&#10;JnMiq3ODXQalLHa23nBD85wSKqG8ZoGdeMZoVWVrCcOZ6swdDM9rq08TFnjc5XHQD0rpJpfkAUA5&#10;7Vhwag3m+YQuc8g+lXHu1kOR8pqJtXHCLTauWfLDMMHBq3DAqxtu5yMVnxysQWGKuabdedGfMXaQ&#10;cVi273NOSxV2eQm09e2aoTLtuD5nPPSt+6jWcbeDXN63b3lpchl+eJu/cVdN3YSWhtWU2do3Fl7V&#10;m+NZVtraKSIEsxwcdqn0ZpHtwfLAK9T/APWqx4h0xtS04xp97qDXVRmoSMFZpmLoNw7IXDE5xzW3&#10;bynO5jXM6bYX2m22HXc27nvmukto5JIkbbgEUVXzMzpzVrF22EMbGU8E9a0LaOGaIlZAcntWOVkj&#10;jw3zDPWtHT4wkW+GTBbkg1ztJM2vcmFliQHr6U6TT2ltpIyQhb7pJ/WpoJVdSMgsOuKswzZXaeCv&#10;ek2wVzMs7G6t2CySZ44IHWrys6BQfm9c0Xdx5O0ttwTgGoormKViGbGD1pO71FYnmWNkUqAGPXjp&#10;T33AKevqcd6iRwd28jaeKlimCYViMdKmw7akglVkz3xzTAu7O7pUFzGMkxtjnoKsWcqtHskAz6+t&#10;ZyiKcbGF4h8P/brd2VAzKOCBzXn9lBqdpqfk3MZVAeGzxivYxFJG+Y23RnnB7VT1HT4rpfmhQt64&#10;oTdrHLUhzGdp0khtlZST71eZfOi5XLeprJ86awdrYoenBxkVfs7zdHlh7HihaGkG1ocj8Q9PlhtY&#10;7hWJVcbgO3NeZat4nSylDZCsibeOpNe66tYx6xE0ZYg7TXzp8WtBbR9QYSBgpOc16+GqRmuXqbOT&#10;WqOH1bXTd6g25VIJx6V0nhS6+0WbQyP2rz9gv9oAnJUnmu0sLdre1ilhIIbkfWujER92xySqNyPR&#10;XlhSwhY5O0Dnvimr4iFuu2FzxgjPY1QEgk8OxtNw5YJuHY5/lVyXRfs8MVwVQqF53HgjHpXmcvc1&#10;U9rI6Lw94gm1CLcw2NnpnrWsupXguY8j5N2CfavM9H1B7WZ3hYMAxAI/wrt9MvhcGKSQZbGeehPv&#10;UunZhGTl1OoS6WeBo920g9KnsWCkBs59c1z8TSeeWViATnHatNZjHFublgOgquRbGiNoxq5G7JU1&#10;Zt5ONoPA6ZrIiuJFkUcMpGeO1aELAMNp60SiU2i08ayZqjd2zRSBlJA7VoQgh9wOVqxIiTrtI5rJ&#10;SsG5TsG3dRg1qQ5ZeelY7rLbuyr90d8Vb0273vsf1x+NZNiizH8QNbWrOHZUY9CeM+1Yekag6Xvl&#10;3HzoRkZPvXQeLtMN4+4DPvXlviaa+sNWiWB/3eMH3NdtKHNEJNJnrMlxayWjklGHpWXdabY6pZld&#10;qjK8f4Vyem3V3dReWzMoY8t60aVq+oabdNbywu8G/lj/AAj61lKMou6G5Ra2KF14euLWSQ2p2FSe&#10;B3FQ2slzHuUzOT0IJre1G5u3kaWLiLOQR3FUFjWaZZduDxux0qZTlU0MuXl2M65mLRlec8ZNU4dW&#10;8tvs20nJz1rd1u1hijMsS5BHOOxrFWwjkl8xiACoIxXRCKUNQ5mb2jzSTSqYuQewrSu45rdjI4/d&#10;v19zWNozG2YKpxjn61rzagZYwp+ZAemK5r8sy4bGfJqTW82Gb5GHaub1DxFIuqCKPPHQg4Jrp57e&#10;1uXUmMDB4x1FVLrw3YSSreIBvU5wf88V1Q5XvsJzmloiXwvfLeL5uGSVWOR6/Stm7ureVtssgQjj&#10;NYXkNp48y2UKzAkVzurtcX5diziQcrt4xUyp/aiNTsveO1bEcxeFlkHAzVf7a0sjsz7WXgc1zvh6&#10;/nt08u8lLIvcj7o9atXF1B9q8xJAVJ4H96uWdN3HFcyvE7/wzfG2twvBZuSfWtDWZvOZHUbnABAH&#10;Yd64iPUo1AWNjuP3a0NN8QRW8jGclj3Hf8Kcabi0V0sTX9paamZPscyI5GPJf5Wz3xWKnh2S0nE6&#10;oykHlu+fStaa7026vBcW7qo3A4I5Hr0rca+t1jVZJI2UjOD1/Gu6dZKJk1qYdtHlnEjH7uFYcYNT&#10;wWdndQzLcKPMII3A8/Wr8X2ZkZlCc9BWVfxyQjdGWXPdfSuZ4iT0NU1bUzV8PNbvIUCujZ2kHBAq&#10;kumyxXQmyzAda3I9R8weSxyfXHWszV55IJjHGxAP3c1MmpmLilsSJMyyj07ZrRtbrylcyAFvpXLx&#10;XcyybpHB9jWn9oLQja2Qw496hKzKUmaU97l94ypzyOuatwStOoikY89ABXPahfQwwBYcGTuTRaa2&#10;lv5bzfePCt1z+FdMYJLmC7Ne+txaDzmAcZyR2PtVSLUXnlKhio7Y7VrQX1vqUHkuyrkfe96z7nR2&#10;tJy8ZD8cY6EVlGq9mKonFXWxfjl2j94d4xg564qa3t1kRo4TgHuTWZaPIEcvGxyuOR0NbGgW5Ztz&#10;ICx5UngY/wAa6KerIUuxRXR2tPNYLvRucY/rWfpdlHHLK7JgE4O4ZrrtS1O1SA2yKfNHBB9ay7WO&#10;SS0bcoDds963n7qC3QisLSOO4SSKNQvY4qa/Fu8qquNxIBwM1Ct+2ZLb7OEZVOGXNZunNKbszFi2&#10;085ryq6tqik0lZnXLbQW9tH5OWJOD7e9K0RP7yM4I6jFRxTsyf6s8j06VatysgCsOfWohFtGuj0R&#10;Qj1PE5jY4OeRW3b3CtFgP9M1w/iKNrfWAyqTn723t71swSSrZxk7z3q3DsNTWqNea58iUOrgAnkD&#10;pVtLxpI9yYPHQ1jPG8iIWOfbvVq0YKNucHGKGgUmXvtJdMqoz7UsFzg4OQfSqcLvE7rIuPSgB2cS&#10;BhtPpU8rQ1JmobyNQN5wPWopxDMjbdpyKw76O6kyGBC54+lLbXLRlI3IB6VLclsPmT0Kt7pckErP&#10;GCyn0qletLDHhdyN/Ousj3N1INTNpcd0p3hcjlSK0hVfUizWxwVndM8m10kVjnlhxWsqr5HzDJPv&#10;0q9Lo8kDjzVyM9u1RrCol2kDGcc1tz6jU31K9rBG0pVC3PvVmaFoomCk5xkVbtraCCYSYHHen6oy&#10;YUrjd9OopuzLjsc7HLcx3BZl3Dnj0rWs5vMKr0Y9KWKOJ1JZceuKqXCNE37vchHQjiiFmyNYmgsk&#10;gl4YE+gParrtDKMbQretYGnPIx8yQc5POK0Jp/LQuOT2WnUhqXGV0TOhVj6etVpZP3oGD9amhMrR&#10;FpBjjPNVZ3jZ/mYL9azlT5Rp3JryJ5Y1aNvmHf1p8Fmn3mHXqaZv4Xb+lWkZmjyOtRrcq1yeOELg&#10;8elUNR0W3uC0qkA45HY1Okjfwtz6VNC553HOaLNakyimtTl7yJbNxhQVqJtSsYYCxIzkYA6ZNdHq&#10;+mxXERkB4IxjFee3+nvDqgG4mLOOaI2kzK1t0b1tdh237EX6CtFZcrkfrWDHvVN3ljZ0+WtCxnDY&#10;VxkHgZq7FxRPcsygv5jADGMU+3uFZR1yKJgkke3qMdqjhjIwOR6U5JWLualuvmrt3Hkdc9KhjtZo&#10;X4cNzzmlt3EQwG5707ztzctg9qhktsu3NqtxaEcHjvWDZ2JjuG8xgBnkGt23nI47VFqNrvjaaLIO&#10;OazcSXe9ybTtkJ5kUL65q3dbJMlcMME5FcZ9pm8x48HCnGavWF88ZEbMcEflUOmzROLOJ+JdzJBc&#10;eXsyD0btXO6D4juoQE3Bh2HevQ/HegrqVg08O4sFJIPP5V5TYeD9ba5f7OxC5zgcGuyilKNmcsqr&#10;pzs0d7ZeJJZCqsTx0BNaYvrq5IVVYZ7gda5jRPB+spNHJK6lQfnFd5Z2otoFXywePWolTSeg3Uc9&#10;ihG1zAdzEkHmrVpqtuXQSSK2ewPStHy0nj8uRAQRXOzeGpIbjMchIZvXt9Km3Vic2ulzrbeaKVP3&#10;eCB6VBdzxhtrMSO2KxL64bR7baFbJHJHeq2kXk998zAgZ5GOPzqLtFuzdjpLW4gG7bGfrnrT28pi&#10;HVdpHrVTzYolI6mmrdoV5x06elOMmti+SNiw1xb7/KkUEg96a8adUIHoKzmKtJx61KZ1RCrMMj0o&#10;1GoovQxyopMc2DVi0aVZfnkDfU1ipd8F1YgDrSxXS+er+ZkZ7GtIUnIptI6z7Uu35+exqvdSQBf3&#10;fJ/lVKKJ5o/vZB6GrdtZnIL5b3reFPl2M5NPQx7trjduEZA9qibfJA2/5TzjFda1vC0O0oMgVx3i&#10;L7Tbu+xDjtinzWepk/d66GA6zm9C+ZxnFdloEaix8704rg4bxjdbWBJJ55rpbTUXis/JjbC4/Wuq&#10;k3JArW3NC9vYUl2OQCOc1VuGS4iIiPB9q5vVJpJJGZmOT/FmrWk34SM5+Zu4FZ1I6EqSehPJoysD&#10;ISaqrMtjMAuV9RWjBrKuWSSNE+pqhqE0EzbgAe/IqaFVxlZg6fLrE249Qt2hDKnbJz1FS2+qW8y+&#10;XJGpU8Vx1/fG3hzDjOOmetY2jaxNJesu4jnnmunFU/aQ0LpzjzWaO21az07f5iqAe3FZF40cSbVA&#10;Vcc+1WZJVaBWkkB9MmsvU3EiDDcd68lxnHqauCi3ZFS9uEt0MrHn2rl9U1C6uzmNWC57f1rZuB9o&#10;IWQ4QVFezWdtbbI8M2KdL+8Q25LTY5h0mQhSxBqe3nmjjZFPJq1FZNdy+ZhuvatCDTI0JMmF9Q3U&#10;iuhySREWzP06eZGO6TmtuVzbwbmyDjJrLvRbIxKtjHQH0qvLfTXAChWkUdye1bQcZLUG9DWtrxLp&#10;hGVY5qLV9KDYdFwM96u6DayOuTGUOBncP5Vo6tZN9kzubf7dqtU4LUmo9DhrMXFvfHKYXkHPetq7&#10;mm8geVw3cjrVC7FxbylpI+Oqk0xL26uj5Sceu0UTkmvdHB3juWkvHACykM9O8wSZyB9KhSzkj3NI&#10;Rv7iqEEly92QJAqKfSpVNtbhzdy7GxWZlHT3qxHcNFODnj1FOtbMtJuY8/Tg1DcQ7Zj6EnpVexXU&#10;lTaNcakDBgMBnjmpdMl2yDBHXJx3rlpwWcbWOAegrotHj3Wwbf07UScacbF353c6u3vI8fK4P9Kb&#10;NqSOMErkc9e3+Nc7Jew2sB/eDJycVkm6e6kJUso9K55Mb3OxjuocEmQD15pr6mFfKk46CuZjhuo3&#10;Vml+XsP6VYld5CADt9aiDcXqTOXY6aK/S4TEkmQBxuqCeOOVCsR+brwelYUbSQPnIx3xV21kkkRn&#10;Xrz0rWavaxnK7Ma8S7hvX/eOVY9RSSWbKu7dmp7ySQuzE85NUvtEwchmyKttpWClZq0ihfQ9iOc8&#10;0W2ngRmRsAgd61IbcTHcTgelQXdtKivtPGOD6VEJ2ZfLy6mfDLH53lsD+Fdb4ZhjWGSUSEZ4wTnF&#10;cb5ahtzOAx6Vr6HebrlLUs2G6Edq2U29EXFdybVpm+2GJXAwTkDpVSBRJcjcwKD0qLxHAsN0oilJ&#10;Dds81esrVYbZFVcuRnPX860pUXe7MVsZeteGWuF+1Qh8AZwOg964fWrCSzBYkDr07V66msNa2hiZ&#10;Bg+orzjxnOl4zbIo0AyCM107aIykuV+6zutK1Hz7h4BJuyvHNbdtFbzMsBbe+CTnoK4S3maBm+zo&#10;pYHkjrXSeEo51vY7uViUY5YMcA149SKUbo2lUcTp7PR41EWVLbXz1qz4gjEckarxhRnHrU7ajmRY&#10;4VPXtzVHXZpmdi3KnHbpWOGTlO5tTSV2VW8s2ok9+pqlaxlZDsH0FSCRvLKooweuadFcKpAZeO9e&#10;tbQncs/ZxcRkP9/HGe1YeraDHexNGDhsnketbdrcp5RZztPbNEM0ar94l87hTTaC+hxmnaTqOktI&#10;sYdQxyGFalzrE8ICyBRIVwTjH6V026NvvHnGaz57S1mmEjwozA9TUOCb5iVFxTsZ994xt7PR1hbP&#10;2jHA6E1seErlNVsoLuNypR+A3OP/ANdZfiHRLO8twphAJHVR3qbw9aTWWir5DAFWwV78Vy16KUbx&#10;FKUtEd5cJuKSZzgcnFMiXjOSR7CodOacRhppAUdP4hjBq9bI0JwwDoeQw6CuJwaRsmnYs2SxSrtl&#10;UbSPyrk7yNYtUuLTbkhuOevvXV22fPPHy9RWV4jsd94L1NxJ+UkdqqhfmsOa0aPLPGXiJdP1b7EY&#10;yvl8jPerdtrqXmiNc+Wqy9Bjr9axviboN5eaitwq7mUdcVyOnX17pcjQMoaPGCj9K9aVC8U0Yzly&#10;ystj2rwtf297ZjgBgPmGe9aesXP2PS3uEbO3AAHavOvBF1NIzMjqiygHaf6V2Wo2vm6dJG8xLBc7&#10;ieorGGGbn5E0qiucvBdapeTvdpJJhW+XNdx/aJt9NhlmzubHI9a53TbdNOhEEgLY6ntVu11XTbxj&#10;BJLgxnIBFdFSjFK9hRcm+Znb6fJHeTJNzG3ljj1pr+HoYdRXVIGxI3DgdGHvVDSnRkDIcjHHPatK&#10;+1H7LZrJuwprhnWd+VGsKTmrSNabbeae1sxwc5U+lULKxfEkEswAYcNUGkapHcxvIrZKelXPPV2E&#10;inb9Kw12N1T032MmXRJLbfIs28Lzisl5zHKjDJVj8wNdcJy8W5l3c4Oe9c7rMEiljFGSrnjApKHc&#10;aSSHwzzqjMmdo9a0tMu1YBtpGe+aoab81sEl6jirUdusK5Rjj3qHYuLbNhXCyb+tZ+uXwhA3bMe9&#10;S2sq7SjsST3Paua8cxSRrFKsxEZ5JJ/Q0qa96xS1TLNhqkluZC5xvPH0rqNJu0ubdTu575NeYR3y&#10;yr5ayEle+P0q74c1S9j1JbWZHMR+65NdM6el0ccpKOp6FqDrHw0anJzzVi2lQW27y8gDOAP5Vkz3&#10;SXMixn5WUYOelaFmzrFgcDvis2iiWKa3vIiFBBB5BHelhTZuCt06VGY8HdHjLdRiq7TNbSfvBgdq&#10;qMS0i0Y3ilMytjd1xT7e8YsQ5+tMhuI5QNzfKewpVt4HkLq5wRTsnuPbU0Q8M0BimTcDwf8AGqz2&#10;6RBmhBPHOeaWKMtA4VuR0NLbGXGGPOOaWyJk0RWM6yZU9+ME1Mc7zjJHtTGhjFwpGFc/zq3tbG9F&#10;J9QOtRdXFzDEnXIz+NPY9WQdelRum5gwXa38VLu2HBXOOlQ46l3uTfaZAgG7HpU8Mm5vmJP41TnZ&#10;Whz0K/pUEFwwGVOazlAzkmT3iQySbZyAwHB6Vn3MUlihK/OhPXr+dWHkF1lWwGHciktImVmjkI2k&#10;cDNDWhDjbVFa2vniuUYA7WwCMdK5H4x+HzrWnG4gXc4HXqcd67u5slEIMSqDXP6/NNb2Em6TZ1+l&#10;VRm4yUol09dGfKOr6RLpuoiOVDkHtXcadbN/ZsUjIF2DLLj/ADzVH4l5ST7Ukocg8MOua5mHxBf/&#10;ANm/Z2umwB1BwSPSvZfNVimYSpqM7PY6zV9ehSFraL5oRhhz0P0qvJ4ou5LPBbco6gemOgriTN5g&#10;YbiWb36mpbWO5VHQjhvarVGLRMqlj03SYor2GI+WE8wdQea3IbcWN6FF3uVVGVzXFeF7wWkyRTMw&#10;wOO9dbHcR3Blm4ZiAOfSuOpFqRFPU66wvUZvJchW7Y5BrUEoRQeSelcnFGvkJxtGMqwHIrVFwwij&#10;Z3GSAD3zWdjrjdnQQ7TtZflI7ir8M+9wpAB7YrM0aSO4gwWwfbpWglv5ewq273NZMdjWs5NuVJ49&#10;6uFHBEi/dqhbqArMzDpVi1lYqV3KUA4OayDUszReZCWNZdtIqXe0kdfyrSgmMkDx+5FcHrn9oWuq&#10;Dy1Jw3GOmKhRuJyjFXZ3l3+8gJXHSvGfiEt3a33n4UqDwcV6vodxJc2RWRSJAOfrXFeKvJu7uS1v&#10;IwV/hbb0ruwGt0wm043TPOovFz2rB9wXHbtXW2Hia2vLCUyqsjsPmAHP1rmLnwVDcSvLb3AZV58s&#10;dhRa6RLZy/Z0VhkHFdFSjHYmnVlfVGofE0cdt5bIwBbaB1/OtXTtQt5RGUwSxG4ZzXOeHJ7a1uLu&#10;31W1UIflDOOhPcVga9d3Wg6pvsWD2krApgdPWsFQXNZG924c3Q9iuokW03bBIGGcGuU1W3ulc+QC&#10;QR8qgcCqVl4ue602HDZPAIJ4JrpftSs8MhjG1wASvQGumyS1MJ23iznbKe8tkZpV7+mBV6C5Vrfc&#10;Tg9cV0msW9pLYYkj2yAZBHevP/EonVBJaxny4vvBeD9TXHKKn8IKUoq0jpIr6OIl2IzjtUkN5FMx&#10;2kkZ5WuQ0u8e+ttwUrjjFbOkW1xHJ9oYF+23OKwk2k0VGomrI6O4WO4VVUKoAFZk1oIboueVxnHr&#10;UU0l3bzRsqBI+uDTdQmuJJomjYEDO73zSjUkrRFJK9yaRIJczBRtIw4xiuQfS411oSW9w+M5AL/L&#10;+tdXC6+TIkgxuHDDsfWuc1C1zNlW+bOQfWu6lC6YT1jsdfDZQm3Vj1x+NULy3tppN0fmRsvUDoSK&#10;h8N3kjSGK4BUE7QRzg1sSxeWdzR/e9K53FqW4nZxKdjG6qWT5mHr1NP1IXV1p4O8oVYf59qtWqxL&#10;KGkVkQnnBq/qEUMtk6qSOAQc/wA6ycry1FCDsZWn3Opx2uPLSXaMkg4IA9c1JdeLbc2yQyQlH6dM&#10;1kzas1pA9qBlm+8PauX1J2W5A8wYJ349zW7opFdD0WxNpbxCUPyw3cnsaz/EMsMkHmIpXHQ55rib&#10;jVbttsRZ0IHXOART4by5nkCo5Y/xD1FZxo8rvcOdJWRckmlkBSMFwTxjnFbehJeTQMrQvuXBBI7d&#10;ql8O2dnb3AZeeM/N2NdpYzRpCzERqqdsdaqpPTYlQlJ7nH3WgapPC08duSF7Y71ZsfCdxcSW7XEe&#10;VH3l6MPpXaQatAxKx5Jzg4PSrUN8jyjy8F+4HesvaSaL9hzbs4G8tZLO7aEebhWxx1NddpCwCzT7&#10;QxL4yd1bMi210D9ohQk9Qev51zfiC2ks2UqxaIngHtVSlzqw/ZuO+xuLYwNFuyNvXpWdfXkduWhj&#10;6+w5Bpmnam32cK6sxzge1SWtkXvTKxGW6Vmrp3KtFL3TDzdz6nEjxMRIw59BXS3UbW77NoVV6Vq2&#10;cYjkUTRxsV5HHIpdYkgkxhAMCuulV5vdZj7KSu7nB6i91b6qVtNrO687ucCtrQNOmkTzGhXJ5Iat&#10;C206GS7MvmJgDueanSVoZ/LSZAVPJAq61LmWwQT+0XBaKbfBTawFVoI/JlG9TtqQX7JdBXmXa/qe&#10;tPu763WdLaTAlfoo7j1rFUlDRmjXYZe2FvesHdRkD7w602K0WMeV1x0yazdWu7yzuwkUe6L8s1lD&#10;Wmj1PazMOmQaapXV0VHkv5m5cuI2ZNpBFNt5MkAtVDU9UhniQR8y7ueK2dIghaz2TMu4jrUSpA43&#10;dkIbhZR5JIzWZqeoTWr+XEM49Ktrp8sdyzAlk6gk06RIiSXjUjHPFZyfLozGLncoLqF08DSfeIrF&#10;07UWuL+bI+Za6ctBGRhABjBx6VWk0yykmM8DBGbqD3rNSRs5T0LuhXRyEkbJ7Gt21lKb84x2rnYL&#10;MoAyNk+wrRSV42CtyCOfakrXKUrmq8qzRncoIxzWGwjeQqvPPpUsuoCEbFwaggdmJfaMk9qHoErD&#10;biOZGATlCcGk1BWW33BeR0qZbxbe4TzsbSay9T1BrmYxRAiLPLHv9K6KbvC5nLRjrWQydcj5vyrS&#10;MIkXuT61XsrdcGRmAyM1HeXEsMnlpkADOQeoNTyvc0jdotutpF8vmqrE55PBNVNV/d+V5fzAms6W&#10;388faOWHoTWjbRKpSRiWUfwmkpu5L0voXir/ANnFycsRxXET3M8Fy28k8/Lk9BXfTWvm2zRxPjI4&#10;rnG8KyNcGX7QxyemOc1pzrqKU7WsR6TcvMNuc5HAzXQW8M3lkqM1W0jQPJuo2HODzXTaqyJhEXa2&#10;BkirhTjJczH7STOfCyCT5vT8qnyOPWor5XTEm7OT0xVWG4Z5ANv/AOqoqK+xal0NWRDJbFfUdK4X&#10;xXaXEUglHTPGO+a7dp1WPbnNVZEjuh5bIGUjniuePusionbQ4jR9RG3yJoyWBxu9RWpLEEi+0c7c&#10;dh0q22ipBJ5nPB4yKmVS4aEqCMVo5dUKMm1ZmB/aZDhM4HOTnpWvYyLImN/NYGr2iwXB2DBPJFWN&#10;JWbaHVmz7VbjdXLjLubBfZN8xP1q1NbtIuUYZrOKsXDNWjHN+7+ToKTDcnt4WVMlst7VdQs0PABO&#10;KzRcbY/vbTnqKuWLfLk85qWrj5TIlhVHwoAOTwarXhigVZZHC496v61EbeYSj5geQBzXNa1BPqFm&#10;dxKFOg9aUaTkYuVkb+n6lE0XMgf1706WWyjVplMat1wO9eH6t4nudFnlgS4LjPTOPyqrYeM7q+mC&#10;ySMBxyDx+NdMMLJamiqQml3PoG21eCa3YLjcOuKznllknLq20dq4HT/EccKJDHIHZ1yDn/PNbun6&#10;pc3sBZFPvimoW3Kkl1O1iuI44ByM/wBa0bYxSKDwWxzXC6WtxPJ824pnn611EN5FZwnzGBO3j2rR&#10;0VKOhmpK4uqaUtzLksCCe46VC2ktaW7GFTn6dapR69LLe7I4JG569jVq81i8WMu0JK46AUKjC1mc&#10;0pXbaZlKszsS3BPY1ZhtWIUtxmsHUdeMk26MbGzggdc1t6G095bgSMAOxq1QilsOMnbc1rext/42&#10;BOO9RatpyCPcuCMdalazkZRslUn1FQXK38cZRhuXsQKmVKNjN1WnqctqEptGPYdCM8UJ88Amik54&#10;+Xp+VSatYhnHnuQWNXo7HTNNtPtV1dKseM5c9PoK0oQstSnUclodDo97arYAySqCOoLc5q5JrVjG&#10;QqspwOea8K1/xHHNqD/YZJYoc5B3EBven6f4jiVlUyMxB5UN1rd2tsaUmpHvVvqUbDdg4xTbuS1v&#10;YjGyZ4IBFcLoOuQ3UCgyg9sZroLXUoVZVjyT34riqK7OrlVrM5vWNNa31BnjXjtVWW62II1IJ747&#10;V2d+qzxtNt3sASoxXkvie+ns7rHkSqpbqo71rTlaJxSXI+U2NQdnjXnbmorSaOH5WO4e4rlLvW53&#10;+UA47c0+0upWBJbAxwT6053SL5IqWh0OoXgYfu5OPT3pdMvC8gjkYtk8DvXJX11PE24qxByR6VJ4&#10;fv5vtuGwuP1rNRvqyk43O8vLOGaAKvy+/euck0aW0umkEmVLA9au3d5OwUws27HOOSaw9audU4xA&#10;+w9WzVuT2Rm3TUrmhql82xVRjkHJ560T6lb7UjDEswxx2+tc2sl3dXccJLJHnBLDtXRJoUDTqysQ&#10;QOeazquNjRVHq1qNllRYs7ucdBWLczBZAZDkZ7V1dzopmhCwgn19qyLnwvf+W/yMVHTjk1zQknuR&#10;OaTtYpLq8UMPy/K3061VTWmkk+8xycdKyb3Sb2zuikvmZJ4JrT0nQ5jIkm33PeumNKDGqvNsXpIf&#10;OTdt+tNtS1o/K4GK3EtVSMBlAwKwtVkeO45Xgd/WrjGK0C9nc6LSdT2lfNXCdMjrWlPcrO3yDK+o&#10;rhrG/WR9oVhlgMnius024SJQoYZx2rR01YpvmRT162XyWZtwA6E1zlrdW9s4LNtJ64rvrm0S+tCm&#10;MkVyF34aud5cDAz26ZrK8V7pz3lCWxUudXHl/ukVicjk1HpswDFnhX3z3qa30GbzsuwIU8jtVj7K&#10;lu6hl3DNVOsrWiaKd3dlsXUu5d1vtQ9TUGrwFrfzkcHJ55rfQ2n9mFSgyRnmuY1IK1uzbsKCcc1M&#10;JuQpMr7kjtzzlvWqkGvyW4ZFYknjrgYqbSrizuozCXxJyOar6npkMbBlOCcnNc3N79pClOSa7DVv&#10;UknV7q4UL2BNF1rkKuq2pwB1OawL+zZ5AI+PWp7WxMabZEzx1xXZCjzO5caiR09jr0khVWbIPYjr&#10;W/8AaYWtlY43EZwK4aC2ZNrrkAdK3rW4Ekag4z6UqtDW5pz861Na3kMjlSCc9KtyJKludjFeMZB7&#10;VSF8kUSqqLuHQ1N9skkt+eCR0ptWVjOSXcoSiVg24ng9c1ClxBGcSSKCBzk1HeNOGKqvyn3rnbmJ&#10;pJduTgnn1rGFOTlqJTVkdGdVRCBEwbnGM0txqEskPy4Td15zWPbRFMKcFj61r2lniIszZPua05LM&#10;1bbVinHYl2aZnznkj1qZY2jiMkfBAPI7VaumWGIhPvYrNW+khU+Yp2D2qqMPeuzO6WhXtvttzc5k&#10;DfJzz2rp7K6+zRjzgc47isLT7xb2YrGoXnqO9WdQMsMihZDt9M/rXRKaTsJXUS9fXKXTbsDBrhPG&#10;UYS5McbZx6cgV1rJFdwbVc+YR2PI/Co/+ETga3MkhlPHBPrVX63MpxZY8OTWy3EiXA3SMcbQvT8a&#10;67TrWS8vVgjXy4gOT71zM2kTJeB1UKd24Ed67fwvP+6GULHOD7V5VV9R813Y1P7FXTbQ3AJc5/v8&#10;1Ulja7hPygH3rW1q4ZrREA49KwZLiSHIx29aMLF7nYoRilYz5bWXcVUYwcE1UuV8qZo3YgjuR1q+&#10;lzJ5pX+8ar3iiaQSdSa9EhjWhVYgwzu6/SrESf6N5jdMcVYjhj+yJwGYc5prE+SNy9eopEJdTLuh&#10;cLE81vjf1JJo0jUkuYT5w8u4RsEY4Yeua1vKWSMYVcelVpLRFbPlqvuBQ2U03qjRgjjmAQ5O4ZqK&#10;bSWWPbBIVIJPBqCCfySFI5HfNbFldRHhiAe1KwvU528n1qJDEHJWLnceSBXXeH5WudHAMmJCoqpc&#10;QrJFIYjhmUisrQo9S024flpUYHC9ga5q9G60Jd002drp8MiqAzZ5qXdGrSxytujYcAjoawtI1S4k&#10;3CXKuT8gx1q8LhZ5PJ6HHzc1xwjKMzZNWOE1bUI7fWHtbrBQOdrhex9awtW8J2mqMslnKqs7jkt8&#10;v/1q7HxFokFxPI8g9gfQ0ui6RCqRJbt86H+LmvZjJmVVvVJHHw6KdIuRC8ikqu7g10q/ZmsBFcPu&#10;eULjuR3rS1m0jnu2jurUoVThlGO1YdlBbwXixySHeV4Ug9K0Ul0MeRRNG9h0xmkKkmM9VJrnZtJt&#10;pHb7O0gLepqXxXNJolv50kXmRzE7SOx9Ki8IahNeSG4AAQiqk9CpOKikdT4dX7NCsO8lgMHPatfW&#10;LGS/0WS1STaxBwR3rLsrW4+1NdRuVLjtUkWry2s4trzje2AR3Pp9a8+th2nzRNKUlHS4zw1olxpk&#10;b/aLh5NwGcNW7Gywx/LIdvaq0csigDjY/PPJxUZsJGR0W45zuU+lc0n3NKaUdtTUiuWjUZVtvsKr&#10;+Y0bTLndGcMgParFqYxHHHMPmHBx61JqEaLA00eN8YyB6is2u5tFtmejLIjSKMH6VOQrWRVHw3HW&#10;s7TZ/PUyR/KrNyp7H0q3fs0Jh+T5WPasmtSIyV9yta3EiXKLMRjoT6Vn/EC4aLStijcsg9MgV0Js&#10;vOXcq9fyrEvtNm1Sb7HPIqxKcHjrTS1uVCpZNnMeE1itYi7SB8DkEZxXT6XPa3TqyRgYONmPu1q6&#10;NoOn2YMbBHVhg1PH4ds4ZN9rNh89DVqpzMwjCVtjKvC0OoARE7TwB71qabfOsgjYD5fvDPNUdX0f&#10;VRcLLbqrAHkjriksdF1CO8+0XEg2t8oHetW4tDcuVnW2l1azZKnlRg57U+9ghuIF+bHYEVj2tjLb&#10;3ZDPlZEwCDn/ACau3ET+SqKxLKe1QvdZpzX6GbdSGyYu7Dy0I5PHFa2mLvt/M52NyKW8givbH7Lc&#10;RgqQOe9TWK/ZokgH3OgFXJqxKb0RDHcSRyMmQw7YGKsLMrQg8574rNv57XTpN0koO9sKCeRVi3mj&#10;nQOmeaylLsU5W0ZfKpKhJGf6VIkjRruByAKjgjAQrvyeopRlWKtkD6dRWZKXVksU/mLk7ceoqQ4b&#10;MZqjJbyR5khclT1XNFvK24q350GiLUlvtHD5B6jHWsx4pIZCmwqpHDDoavfaOdp6/pVhJUZNrqOe&#10;x6Uc2orW0M2B+RnGasG4h80qWXP16UyexZWMiEFfTvVC5tm87zAvXA9eKdk0T0NMSSAkFsrXC/FW&#10;6a202ZoySQOCK7CK7aKQRSLlSvB7isrxboj6hpUkcK+Z5g+U+lTS0mrhF8rufIOtapPcSyB5GAY8&#10;jNUk3NGCMEV1Pj3wbfaLdyPNbsibjk7eBXKRRtG3Wvfjy8t0ccptsl2sp3DnHSuig1FJhF5ihFCB&#10;Tt6Z9a5xnyvFLBdeXlWzjPrTtdAtTsIL6LzAJFxt+6fUU+w8VPbX4Hl5iBwQT1B9q5uz1NVRlcA5&#10;4BrR0zR5tQK3Q/1fBYYrKUIrcUp8ux6z4e1iPVQggB5HIqTV4LtL0NGCE789aq+DYdPtiqo+yUAf&#10;Rq6PX5YVRZoyr7R8yA5P4V57euh1U3OUXck0bUI7cLvVsH7x9DXTQyBjgPuQ9CD0rjbeSL7GJIoS&#10;pblt1aunSv5KvyvqO1Y63Byex16TIyBWBzjGP61ciEa24iU4z1NYEV0Q8R25XHzZNW4bo/aCpb5T&#10;yKcYlG5pWVDLIwJ5PXtSXen+cxm4JHtzVTO1lIlAzx9avabLJIhXOfSo9mFlsyvp/wC7O0r8x69s&#10;1n+MdFt7i385G2yjrgdRVmSSb+0tvlsAD1xWqEY/6zBXsa0oXpsVk7o8Q121utPYmdXSOXqy5wB7&#10;1d8P3ZvGe3miUYXbE46/jXp3ijSLbWrH7KYkEjYCv6c9a5vQ/CElvqwt1LMyjqejfjXocyqrTcw5&#10;pUpd0cddaa1xLPbXURWQ/IhI/WuT1PQ5bZpLO6y2D8gJr1DXEf7c8DjHlsenXP8AhVG+udOvLuOG&#10;eIJNtA3epHetLNOxcnfqedeHrX7LcoJoQYgcFWPQV3+nw/aEe2TiIgmLHUU290e1kn2QoASPnC0u&#10;lGOym8jc2YzgCsZN3aZF1saOnebLEbe6ZlYHA3VR1m1+y3axrGhRxznvWtJJHNdoWIXBBA9q2DBZ&#10;XW0sUDAdDWUqbS90JSexyOk6XatMY3ttuRnGOK0pLeJbaS3SNkEfzf7vvXQG2jgjyFXIz2rn/EF4&#10;sNhKy8mVtpC9c9K53S5nYqMjEa584eWSrA9GPSk+yeaAI5QrDnPUCov7Lyv7qTCbc8npTdJnCq/7&#10;1X5waulRcZXLu7i3FrsYl5Dt7+hquYbeWJ2h3EqM471evJVkRlI6iuPN9JpWsOJJGe2c9QelejGJ&#10;LstzodLuLSSCRkmAbdt5PQ1si7uRCFZVkAHyuDnIrk5Dp0VsZnRQkjghlzw3rV7QL+4eQ+TEsluO&#10;4rixNFp8yGpJG9FPJKgXy+e/1q9MY47FWmVvLfj61iXGoJFcBY/k5+6f610A1SGXTBA0QYjqtck4&#10;pNM2XUyodL0e7nMwvN5cD5O6juMVg6noMEOquwkZ4icoTXX2ltZpKZhEoB68dDT7uGzZiSSM+hrR&#10;1tdTPk93Q5b/AIRD7WNyyDnvmorTwjd6fK4mYSDPDg8j2rtLeZBb4Q8J39qyJNXuGvBI4KonIBGO&#10;BThzNXZHsVvc5uX+0LO9SOONtoOS2Olaum60k9w8EzBRGPxJrc/tGzb96wBMh54zWN4mfTWtmmtP&#10;LSdzj5RySfUU9Gtjblmtb6Ew161tmCRryx4YevvV231hQGmRlVlPzAHpXE2Gj3d7A8WWWXecn0Br&#10;qofCNxDogMc+ZlHzjNc84K+rM/bO+iOs0O/+3xs0smwgfKT3qvc289/dhJWPl5+8DxkVS0CwdbAx&#10;M534+XmquivfJqUkck7bVblSevvW9OCsaqd46nV2cdrGixmNQV4Joljlt5/PjO9BkrjpVO9lRWQL&#10;g7uvPSpBq1tbxeVuO49ATU8lnYtRTRFFqlw90ZJ3IBPOeOK6FLWO6jAYn1GT0NUohpksG6VFBIBP&#10;1q6Ayw77dg+0cCm4xT0Dll9oxrKyvLG+laRcoW4IzTblW+0PIrHfjBFJe+IkjdI2YxyFuRnv6VYv&#10;I/tQivonCIww+R39a64VGlaRjKCWzMie2muLpZWlKhSCV3cGr1xcwtf28kgBdBtVh0JrI1P5Lsp0&#10;Hr61lJ4igjKx3KlGWXapYAc1c4cyJiz0W/vLefRXmKpvThieoFeG6hrXla9NGbnzDuOBnkV6BqGs&#10;Ry6ayxSKrleCBkGvNoNJC3ct5OmZXfkY59qxhHl0Yq0rWsdd4cvYp3LyOXYfdDcV2WmTzXDLGsgX&#10;/ZUE8V5xYXEVkwkuFaPPqK6Lw/4nszeeTbscsORTjTabb2CMm9men6dIyOsTgEdj2q5dafBdRNsU&#10;K3bHTNYmm3UM0AkRm3Y7mugtJh5COp6iuarZvQ6oxuveOQ1Kzm09mE6ui9m6ioopoTGPm49RXcaz&#10;Zw6lo8sO0NIVyteVpdeVdyaf92aM42nis4wTBe67M6MXDRHIbjHHpRHqCyS+XJw3b3rl2uJ1dlDZ&#10;QnOCc4NXog0jo4bcMcjPNKVOw20zpN1urLIy5I6VOZ4m5UA/TisU3CjbyxPcntV1F/dmReCKy5A5&#10;Sjr1zCt9ajIbqSuaakUbSGVVIQ+vas23jklvrm8uFUjO1c9sela9pfRSQFdyjHBHeuunolEzlC+o&#10;6eWTiCH5ou/vTbqV1Rfk+YHH1FRw3KTOREwx+tX7ezmkjyTkfrTq3vYIPQigwIgQn1FWoJEl/h2k&#10;Hmoc+S3IylAJYNLHxWPLuW9jbt5FCfNgDsaIrqESkFlI+tZd7O8en78bjt6CsjSFmlYzeYEP93rV&#10;U4K15ENq9kde10sJ8xWXHpiqcs3ntvSQ57jNV0h3jfI7ufXoKv2qQY2qF4HfrSdR9BcrK0wdo+cV&#10;m2zKtyVcAE9PauhaJGX3rK1S1MY3JFvJ74qoTTWoNtO5Dc3EaKS3pwB3p0NyqqrR4xiua1KS+Vkd&#10;omCElSMdPermmzlYVVlO7tiolBD5oyZ0cd0CmHXP1p9vFCr7tgGe+OlU0X5G3de1TtJ8m1cisZaA&#10;0jP17SLe5IlTCuvese3kW2mKtEx+g710ztuXnqKrfZLRpPMbO7PY1cZNIUYNO6MS5mZmG1TjvTrW&#10;8jilMc+Aueta0NjCJNxwyZ4HcVHf6BDMTNDIOnAqlMp3jqU5Whlx5JOM9fWnx3T7wiFgBisu+Say&#10;U5Vvl6Y71V0a+c3xWRSq961Suh88WzpNTZzbK23K9x3Fctq+oMbd1VSp6EeldjaSxzIY2UMo9qzN&#10;f0aGeFvLXa7d6avaxnUTjdo+dvFFp9p1J8qRliPpUWmeHJIzwrjOCrMetexReDLdS09wisc/dHNa&#10;MHhyz2rsh5GME11+25VY46cJXueZ2eiyQXMc0gIOfzFem+HltrayO0gsV5PtRrejL5eI02jvisOT&#10;Tb5Ifl3leRycDFZe2WxupRT1Oilv7O3tS0TKx789Kz7a+N1Oys7Mp/hY8VziafeRyb2k4znH/wBa&#10;o7u6EMw2M24Hp6VcZ20Q0421PVfDbWaMuY1z2OK6Ga1s7qAoIwK860jUZHtEkKqvGc11NhqoljXY&#10;ST/FgY/WuRwk7yOm0LWscl4y8PNb3PnW6Mg3ZYKO1Z9trrWMAQMfxHJr1CWFLqE+YMsfWvNPEmk2&#10;76qzbNgHB56Vvh6rfus46lN0n7uzNjw7rX2gmSIscH5lauqhvY7hCm35q4Tw1CIJXWMgkdPeu40m&#10;0l8kzsu3I6+1dyiYu+lzkvG8iRNDtc7geg65rk7uzub+yDzTM0R5wx7V2fiDT/tk0kmFIU9Dxg1y&#10;mrC7WD7PGriJc1DdkzFaNpmG+gx3amNSuB6HGKng8H2m0DeTj7y4wfzqbSbhomKMoLZ/Gt4TRrD5&#10;hI3diRXLJvl0Z1wpRWpX0TQIbdgvzYzwCTiuwsYI4WC5H1z0rmre8ZstEpJ9PWtW3a8nUZTb26Vh&#10;GTe7On3YnT20kcaB2kUDPWuK8arZSmTZGAD8wB65rfFldpbs8iMMDOOxrmL63Nw7lsn1z61NVuOi&#10;ZEkqnQ4KW23TOOAvoO1RRqkdzGN24A5Pat/VrdY/lZSPfpWUPsyMDuz71rGvK1rGai1sa32WC7tg&#10;oj4BznHaoI/D0srloRsQdcDn6VYtdQhji2gDPbBrSs9YhQbMFieuKlzkbOim7staHp0cRVJhu9zx&#10;XQ3YtXgWBraJgePu1ztvqKSOqKpDHvVv7ayyL9eahqTZXJHlsZ+taMvmZhjUAjoq4waZpVtLDtjm&#10;++OhPcV0YvLadschsd6GjgaT92UXI6iocnsZqk4PTYdpi2ocBmUHv65rTuoUI/dkFT3xzWStgFO/&#10;zieewqc3DRxhMBhjvSaXQ0Ti1axDe6BaXjjegB47UweHVt1Jh2njnIq3DcNleep4rUVmZAC3PoaX&#10;tJLYPYxtdHMSaDO8ZbbncemOlZk3hfzWbcBXoUDDaQc59BSFk5XaDnOeMVCqSXUUqMTyi58HsG3J&#10;uAHpVO5juLAAOh49fSvYo7ePa25QQe1c34n02GRGbaG2/dJrejjGpWkc9Sm4K6Zi6Ex+zAjIOMk9&#10;etR6s7opCq1QaZeS2t35LRBl6fStO+mF6QFiCADHB/Wt5yTd0Em5LQydPcRwu0nLnpkdKpXkfnze&#10;ZgYHStK5EcDKZMhcYBqqGhkYuhLZ4GOgxXPSkufUpxuipcXUdraLEyHHqev0rnNXYzW77MjAOK1t&#10;UaR5NhgJGe3NZt5CWTy+V3V2XjDqYv3jn/DNrJPdttYADqG71089mzERyDkdMVR0uzltpdy7foBz&#10;Vm+a8+8GVVHJwK5at5v3TRRXIrkF1okiTiXhVHcsMPUWozrHDtXbnHNZ17qUzAojMfUiqkl+s6bN&#10;uD0Hua7MPzwXvMzUexYh1YmRYhGuPWtvTmkkZW2Z78CuMZWjlDDk5yB71uabqlwigY2+9dkffNI2&#10;tqdbdxqoEjR9snHeq/2qOYCOMOp9DUNjeG5Ta0hPQHmta1ijWLzMZO3piq5CXFmUyyMwDHcc1A9o&#10;Fk2qvXrTtRd1nbBwB0qNZwrhjJub3PNRJIUVfUtR2XlkPtyB14q4ls08ywsxROp29TUMGpMicRli&#10;PSoTqk0j9CmeB2OK5qid9DbRbl7VdHMUYkjYkDrk9q5rUI7l4yscQ3eldBPKrJnzc+oJpVTfAxjU&#10;bscNis1UlF2IdNa2M3wZos91cfvm8pRz8vU/Sug1/RYFYpIzKFH3ScE1y0uoajaTFVkJPQADmpYo&#10;dUvEFy7SDjIVm7etbNKTuU+XlSNiwtLPTonItwxbowfJzR9vgBMTkr7Z71lC9ubZhvg34GCAetWN&#10;PWPUH3GMrs5I9TWU5Gqjf4T2eDR9L1CEsqEE9x0qhJoo0Mny/wB7bliwIHKmm6PeG1mNv5mR1GDW&#10;8l5uiC7fMzwQ3864tepLpxTOevJHlhDKCQOeRVGK0kvIJZFBIi4NdW7WyrtdCA3Yik06ztIjNHbl&#10;0aYZcE9a6KVVQ0Jk5aHAOvzEdhSRxq6H5h06V158N5mO9gyHpVeXw2sBKRtyeR6Cun28SHJ32Ods&#10;mYMqyjCA9c+lWrqSOS4kh8t0BXchxxWjD4dulLscFccDrk1Ya0aW22lSGTjGKXtVc0i9DBtoZ1Jy&#10;2QeMmrFwStkYXwJQeG7MPStGK1kjYq3YVnagnmfOj4ZRgg07qTKi7amXNyyE53MO9IkrRzAMDjtV&#10;2KL9wZJFBVf1qRo4pbV5NpA28H0NaXM2rk1heR5KFwv171oWl0RdKyr8mfrXPmJZEZo+GwODVyza&#10;aMD5u1DQn2Og8hZn3xrtweBjvVe2t5EvZZH6/wAODUNrqHluAzYz696vPINizk4VuhrNwBLoZ2o2&#10;sczpcTb43XI254anNDBFqAawlyBjPPC+1WbkC5jKDLAr2HeuVu9N1C3uBNC0zc/d6DFV03CSja7P&#10;QNPklluF+1KGi9cZqHV9L0pdVivWRUB+U5/SuVXxLPprRLdeYN3GB1/+vW1Z+ILHWIWtWlj3EYwe&#10;tcE5TjLyKUYuPvMu+INAsdZ0w27IGRfmGOTn1ry7XmvPC+LKO2LWzyDbIRjbXq2hrNDcSRysfl4A&#10;9RUvi/S7XWtGmt5I0LsuEOBW9HFyvysXs1PbdHHaDrNqtisrMWIx3rVuYbPXLeORlxKDuVga4aDT&#10;L/T5Ws5bdsr0cdCK3bK8ms4omLhieCBXZVm4xMoLo0dPcwN5AW1XLgdD1Brnry91qziknaMjb90F&#10;etXE16MXCQiMknncB1robZobyIo/3WH+Qa8eUnGWp1xsrKLOL0HxBc35ZpYShDcDkZrpBdyTbSY3&#10;XPBBHWpLXRYLO+kmjwM847ZqSa8ktJgwSPB+8QM05VCUpq9yzZaJKSrxR4XOSa3f7Pt3HlyhSQOM&#10;+tZdpqrKmWY4q1/a0ZIV1Bz+tZ812KNFb3J42t7d/JVgTgkL3rn75be4mlngk24OGx61d1Kz+2hZ&#10;rS5aCZD8uORVB7G5t33uyP5hBlGPvfStEo9y2uVWsJZRtJJhWyc1p/ZpAchjkc/Wsq4uorPlAY8D&#10;ODWrp2pRzwhmwT6iovZgl3ZZtbmZCFZehrRxbyfeUj6VXVYWBYbaUlmX5RRuUl3LE1kGYSxyEjqF&#10;xVTybiORpGj4JqaO5YEL/dq3DMJVIxkVSYnFGX9qEbMXUACovOFwu6Nu/Vas63pM09rJNZg78crX&#10;E6Vqk1rPJbSrhkPzdRmtlrHQluxp+JNKNwsbHc2Dyc9KvaHb+WwVpvTt3phvnms1lUZGec01LlUB&#10;cjHoPes3doiVPmlc6MDDYwOO45p3mBvk4yBkGsSC+aP50c7TyV9601mWRA2ApxUWZbjYnclFB5Iq&#10;OSPeMj5TiliJYbTkelP2E470mC0KgDZ2vgc/KRUl1HI0W5W+YdqcYjj5TjB44qRV3L8x5qL6j3ZA&#10;t+ojCuSMDk1LDJHKu6PGe9UryKFZDG56+1RQypCvlrgYPFUrinoaGpxedbF4gBIg5HrUOiTTRuY7&#10;kHZ/CT0FVzO0Q/1nBPc1ds5EltyjsN3XI70S0Mm2cz8WfDf9vaJIkMIaTHBHWvlXxDpF5pl5LDNC&#10;67T6V9rRYMZEpGBx+FeZ/EnQNOvfNKonmEEZVa68LXcfdZE4ubuj5cQO7MqrmpLazMqzddyLkcV1&#10;Go+EtXtrqRoLdzGp6461k2Mv2OS4jvLaQoQctjBX3+lenzX2MebWzG6dYhLfz2YMD610vhO+SFpo&#10;ZThCN3oKwLG3ebfHGTxhseoq9/Zt5dANb28igH52XoampZx1Honc9E0DTrjUIxNZvnB4X2rpW0O+&#10;WNLiYhHzjGOtYPgNJrTyxA2G44Y+lenOHurXZIoDqOCBkV5NSbUjSk+d2uc9pMkAuPs8wVWBwynp&#10;musSxtwgZOOPTiuSewlh1BZmj3DPzj2rSOqNETasrM7cIfespSNE1ezNY28TttVwnpTWs5IW3MwY&#10;dSc1TmYosPlsWZh831qzK+yLMhZv9nPFUua6KSTLSXSuhVu3pWzp0mY1CDqOork4ZNp/2c5HrXR2&#10;Gq20dqu5G3H0rqcdBXdybV7i4to2kbJwO47VFYalDcWn+s2seozyKW5mbU7RlkDIOdhHf61wmo2O&#10;qW85Foh3HuG6H3ranBTiTKai9T0fTbqJvMGVLKMDJ/WrGmicTvNMy98E9BXF24ls9PEtyQZSMkA9&#10;61ItQnn0sRvNtLD7uetb0qagiVJTsVNZjt5tWmMijkHafQe1ZeoaXYtYJdbgsyHhRzmrFpbNHFIk&#10;2WOc5zVaWSSVv3MZcKcFCelDqXkKVuxDpd1HFKs8kZIPBY8D6GpdR0uS8Z9Qt8AZwAo4FWL1/wDi&#10;XBERd2MFXGKy9N1zUdPVt8aCM9e+BTl5iiu5zUutNJqU8cO+P7PhXJ9avHW5QI5Leb5ifmz3rHku&#10;IbnWL54UIWQ8jHJOOtZekwXT3EjSFtqnIWs21cbdtz1fSZLu+t03ynnByTwK57xlay2YjmLOYzJy&#10;AM5xVjw54hW0gW3nj5BwD6ijVr1727McoDWxGV/2WrOkveuHJpcz7e/86IuikQsMDK4z+FUlhVCW&#10;iKnPUZxV9kR4DbR4UHp9arQaDfNcNcKT5QA61sU3oQ/bBECrdfUmsm/t4b8M6gFxydorcMSrLnhi&#10;O9Vr2HGJbdSso6kdxVoHe2oye2s4dASWSNpZFHMQGCTT9FmP2UyWg2DOSvt6VjPqUiTeTdM3l/xZ&#10;HI966zR7WxOlS3MUnHGNv8VY1bXtIVtVyooXVvHczpd5aPzMBj1w30rXs9NubFDcXEimPhhk/wCc&#10;1BYpHJG2UDBeT/8AXq9LqNpNbonmgohwV44rnnTTRpTTbuS/b4HVVZljDHg+9NgdbsSLH82w4yD1&#10;rD10QrCnkSlwzZI9B6VY0S9WxikjkGS4+Ug96lYdtG0pdCzdG4gjmRN3zD5c98elclr19J9kkmXc&#10;ZAAMBuldDf6rNHC3mRl1YjoDkc1yPjm1mjsXkgOC5xwccH1rphBpKJhe19TL8L+KJprmWC4jJGDh&#10;uw9K1LS4aXUklhy3zcgjrXPaPDb29sCoHmMPmz/KtEX6w7ZIB5ki4ODWqhFOxHNK2rOxTXP7Puoc&#10;EhpB85I4zn1rt9D1Vbm28zduUjlf615RO11e+VM0IXawIXGAB3rf0bUdkptYZDvfJVBzjHX6VLoJ&#10;vYtTTe56HNdR28RdQMtymOc1kafNF5pnuZsOzH6Vxep6hqEDNdNIxhUZPOSB3rmW1DWtUtZLm1lM&#10;dsWO1V6r6HNQsPylurCx3vizUrzT9TieCVXR22hQwIOaojWZPNElyhXbyec1leENFvtRKJdTP9sg&#10;Utych1/qa0Q1odVOmXDLuPDcdBU1IK9zONVy+HY0Y/F1rcFLX7QkcueAW4PvXX+E9TkERZphtzwG&#10;6CvP7rwjp63SrBPG4IyAOD9azdXupfDyDdIxUfKAW7Vk6cZO6NfaTT95Hqc2gLqWpG4UZGcg5709&#10;by406UQOPlzg5HSua8N+MIBpi3DS8jByDVvVtdj1W4iSGHDqPnY9acOaTs0EoxS5oszfiFq0mkXQ&#10;vlz5Tr8q+v0rzq/u77VZPtEgaNW52133iSK21LU7ODUptiRrlQemas69ZaI1nFHYFF9eR81bWcVq&#10;Zcs5N22MHwuZLrTArclOM10+nW8MZEksauWGCG71DoumQ2NgggcmVsk46EVDPqUlvfGC4hUBeR6m&#10;uZylzsfK7LmLXiyysZdOdmjKnb/CK4fSrhLK2e5jXcwzjnmvStDurfUkbeFOBgqw4xSw+ErG4JuI&#10;o1Me/KoR0q4SSV7kSjLmvFFnwpOJNPgaRsSOATx0NdvYsBtHQVzFppbLIsaLtC9sVvfZ7qMoERug&#10;ya4XN8z0OunPTU6GycIdvp0rgPinoaw3MWtWuEL5Dn0NdpaOVXaxywqe9totRsZLWfaFYdSOAacJ&#10;2ZdSPOtD51utWk+1FfNKknC81r29+9jauLiTk/dJauV8ZwxweKp7FxsaJ85B4wD1qU3sd7bhcc44&#10;xyPpXU433Mqc2zt9G1+K4smd2DEEgGtEa4osJmVsfL+VeK6nq15pLMsZDKedueKsWnjlWSKAp87k&#10;bs8gil9Wb1RSqrY9rtV87RhIp2ll3AnvWGzFZAfOO0nHoRUMXiixXQ49syq23lSev0rldW1v5N28&#10;AMflYHHNRGLUwqWSPSNGCwzZkcMJOF75NdF5z+X5cRwBXB6bceXFGfM3SeUHxnqPUV1LXimxW4jb&#10;5uA4zyDW1VSb0M4tJbF1+Iny3qQDVea+TylhA5PH41mfaTcDduwV4zmmW4kkuynU+tZtqAnK5vRn&#10;fZlDjBHGOwrD0aaWLU5InIKg5A9q11tLloDHHkP2rLudOvbYeZJxID1ArF1Ewu4tHQ/aAr+VnjtV&#10;mGZYpNzHgjFcfDfyG5SKTJfsMVvyL9ojjZZCmByPWnKHLYv2l9Ubfm8jByKkmkRVGTx3qjZmPy1U&#10;vyOOTTb/ACsfysDS5GEr2HSeUwZJI1eNuRnsappaxRMHXGM9MUtu6yJ9/NLPGdgcN909jWbjO41H&#10;TY0BDG6LnIB9KhlRUB5x3zSW5kEYOalmjEkfHepbfUHYxGvgtyYyGK49ac7sfnX7n8qlm0ht3mjc&#10;R14qpfLLDD/qyq+hOad7K4Rn3Jw7t8obn2q7ZzSf6t8H3rmNM1INc+Uq5YEjnvXQNJHHEXkOCBni&#10;p5mbPa5cvVtbiLy5Aox3rlr21FsT5CCQE4GOorG1/XLx7sLp4Z/UeorT8M3rY/0k5Yn7rirtKxg3&#10;CUtNzc0eHy7cbyVkPJBrcghjdQGXPoa5y8vVFyir3IyR2rZtbpERWMihT0yarnaLjHm0C80+JnBV&#10;SvsOhqvHGsTD92WHXpU2o6kiRnadx6jBqtp+oRyj94Np7j0qlORLoEstmJvmZRtHPIpGs4GjMYUA&#10;e1SPqEIYJuUA+9RTyeWC6sCB2qLNsFTscNrttdwXZjSMvGW602bRvMsGkeNTKOVNdttgu25jG7H5&#10;06azLJ5carwMYruhypanLOEteqOI0xcWohkB+Xgela9sxiAKjj6Vpto0Zj3c7j2NV4LZomMciA88&#10;Vk5KNzeCelzQ0a9d1CtnOe5rmvHkMgkDxKfmOOO1dEkIiPmIuMdqgmja8lJdSUHt0rGlK9TQ0q+9&#10;C3Uzfh/osnk/aL47SGyua6TX/ElnZxm0iK7gMZxyaw77xBBYSG2/h2n2rgNZ1hbzVlkjlRoicN83&#10;Fe1BnG7JaHdjUlK5cZPqKi1qS3i0p5WUA47Vykuq7lGCpI6NmuZ8WaxrWtTJp1vIY4sgFoxzWdSn&#10;czkkEl9uvJGhUlAc571sWGpLcIFmYAZwMVzMenyaZH++kYcnLMfvVp6FC05SSEbhnOfSuecOU6af&#10;Y77SkhCxlVAyMiurh8tYlkKjOOwrntDtwsKhl5HTPrW8UkeIDovTHSvOqX5tDq5dC59uiksnjZRt&#10;IOCeorhb5vLumkVhj9DXa2dnHIpWTOKg1Tw7D5bPDj5j82RSc23YymmtUjzLWIZLiN2Vs8ZIrzy9&#10;llhu3jl3AL3Jr3KXSYraJo5MHPP/ANevKvGenFbhnVAFySMYrppS1sc8001IwW1byVABLfhWxo+q&#10;NuGV3NXEyttuSsrnFdFodxDCAdwkHvxXVKmrG0Kjkd5p97Ei+Yy7QOpIp+q6rbRQebHIHc9h2rkt&#10;RvJJIW+ciPHSubSe8uJzCrMUzwe1ZKldhKqloekaZqHmZYSbnb9Paugsrto1BbknnpXD+GNOvGkS&#10;RmYECu2t7WRUHmL9axqLlZrGXMjagvkdNvf19akUGRsnGPpWWvlpyM9KsJNtAPbrWNhO1yxLhJOM&#10;+2Ku288q4U424645rOiuvnBCZOe5q75ucfLgewqZFq9i6lyglwG+YVdRRMuYzz3FYcrRtg4wcVoa&#10;fP5W1mU9Mf8A16zburjVmaCbkwHB49aqaxEkluWVAeDmrlwwkTK8/Q1Umbchj/nWLlfUzqRurHCy&#10;W/8ApJAXbzjp0qxDbPGfUYyMVe1ZFhl8zaPfnvVcTbkBVetbqTscqjY5vxZ5sSsysRgHjHFcLPq1&#10;9AP3Tsgzxg8V6RrkkJgMcgJLcDHrXD6nZwxlt2Rk/LkVrh6sb2aC0lqbPhTWLS8Xy7sFZ8dSc5p+&#10;qfY1lZ0f5V5BP8q44q4fZaglu5UdKpanNd2zLHPJwTzk9673BVImnNFpaHWLNa7vNMwGBxzisPVN&#10;aaXdEAAmeG6HFYqPNcKCHIA4qvqCLHFvLEt6Cpp0XHczqS0LNzfW3lMo++R1FZDmRZPMQnHtVPzv&#10;nxkkVoWtxblBHtO7vk11RpWJTXQktLks43An3NbZ2LZBk+8Rk1jxW+9wVI/EVqxxNHDiSTg8j+ta&#10;uLS0C90RWeo3dr82OM9D6V0Gm6/utj5j7W6+tc7fTboPLU54wOKyGaeHcvzYx0p82g1NrQ62S++2&#10;XR2y7qbcxyIpkz2/SuV0/Vvsz4dep4IHStN9XuplCoVFZVLlJRt5m3b6ksKjevQc1LNfwyoWjAB9&#10;M9KwAJWiDSHqOuKjtI2Mh3OFU9yayUU5XuNzvodTo5luDuYn2z0xXWWr28EG2UqD9a5OwnDQgWbD&#10;gAZzWiIzLHtlZyf605JLYa0Ran+xi48xDG7ngHHSkhmVZBGASp64qG3toA3zsM+ua1RYW6qJ4iSe&#10;o9qm7WjCK62L0Wj2d3bhiB0ycHrTLTRPKR2RQuc1ZsrqR4fLjABAqe1luRIFJIGfyriqxk37rNbp&#10;PQt3l3DazLJGd3bkc1saZqO8ArgccZrhrm6S6nWF38mQg7QR945q7b3E9vbBpOcnG4UOL0JlJXsd&#10;vLcx3CFc4YVnzTX9mrXHLxr3A5ArJsb5J7d5UfJ6H1FTX2qPDZIN2VPBLH+taRjfQNDp9IuJJPm8&#10;wsGGRk81dutrgDdhgfSud0qRZYIBHIqSIOme1aS+f9pCMCFGD9aTirii+pr23ykKehqXUIYfJJQA&#10;OfbrVOdgqxMxYHPIPWrC/wCkFWXJC/rWbjbUtcq3Rz/2tlabzoug4BqjqUC30aTW6rGzcMR0NdPr&#10;VgtxbkqoVm7gdK51ILmyRY50bb/CccYqVKUHch6GdcRsESBR061BfS+Va/Z4gCvGfatW7RNm8NtI&#10;4J7VkvCcBwQUP6130pcyuVdLUoo25MoCD71JBfRxkefytPHlq5HIFV9RtE2rk4zW5nqzUK2dyq+X&#10;MRyDn0qsb54i0UwYxKeorDhvIbFljafjOOavXWowSQNFbt5hZck1hNyjuTFO+p0OnalFuURDcvTm&#10;tyC7iaRopI0PHJxXnGnXJt87mPDZ/CugtbvzY1micH5tpx7da4qik3uXFpaNHVy6fpOpoIrq3VmX&#10;oemapQ+CtIgu3ubZSpY8+tFncDapHLD9K2Le43RDccN9etc7cu5coRnuib+z3ESeS4Midd38QrE8&#10;StqkKK9vCzqCN4B5Fba3Sxt94/UdquG4t7g7XUN706dRwd2HI0rI4nWLkPpiyyKY5Qo6DmuYh3SS&#10;joRjODXqV5pNreREKoFchrOgtYWzTtEAqEnK+leh7aFVb6kOMrWM+whhEgkkChh054qxe6qls/yN&#10;tVeorAjuXuZz5BAx2rn9bF4twWeVjj34rmdO8h02ldne6br4mYq0wPOAT3qe7vjKACrE54968306&#10;8ZMNGTu/iPWu0sLpLm0jYEAg559azlDlNFUvodLYsJIPukMvUVIZEfAAO5etU9OaVshckEjFXwpj&#10;UysgIz09azW4KV1YfbyNEWZWIXGRVpn86Pdv3cVhzm+/tBGgUNauPn55U1ZHnq4McmB6GqcbFxkm&#10;WLiNJExIo46Eio7SKOCRVTbtzkKDjFVRdBmZJlIbtnoaWK6jMGejJ0I6GnZ2HypmtNNIJ49rOg6H&#10;aO1XLe6cIyhiffFY+n6tHcRsAMEHA5q5bs2euCTWsVpYjrdGskiTRgNwR3plvcmCY/NkY5qCfhfk&#10;xyOlNSPfHvGflPSpcWU2rWOktLlZYvkbP0rlPFGhrvluo9oc85FXbSUxSgqcD61sNsvISjc5FKLs&#10;ydNjgLG8VoBDuAZSdwzVPVrydX2x9Aag12KTS9YkLR7VYkgqOv1rI1DU5iU2wl1J+bBxit0hOSSa&#10;Ow0u48yyQtyehrXgdZo/vFT65rkfD0ztEWkbaPSt6CXqece1Q1qTG1jUivmUeXIMnoCKtxX5Q4Y5&#10;B61jLIHYY6k4yah1KaW3mUYOD1Ydqm1xqSR04J8xZONhHzVOgDKNhBrJ0+Sb7IvmHgjnip7ZnRlf&#10;J4PIrJpA7boy/Gn2m3KyIG28ZIPGK5VtTuGYqJCQa9JuAt3bSQyIGJHAYVwCaNN9qkATaNxBB/hN&#10;UmZYhPluiC71aZLUFnJYdKbputXLuIvOI3HuaNX0qYTqr84H0FFrpsbFDIACnPB5JpuzRxuUjqbL&#10;V2a1+z3BBkzww44qzqGjW97becjYIGawZbdP3bLIBgc5rXsbiWO1Ee/MZ6ZqIycXoOLd9Tm2toVL&#10;wLg84Jxyaxdc8H6PqVnKscaQXW05bbndXV6nYM04u45AhyN3PWhEt2gYBgd3cda3Vdx2G530aPEj&#10;b6Rotk0U8kRuI9yhR978fSofDeuRqCPupuAA/Guh+JfhFb4tfWoEcnSTC/ergdM002RMFwWSYN90&#10;969BJThcpu3wo9bla3s5Y5VT91IpZWUc4NdLpOqHy0KPkEYweted6VeF7a3ilPyqpXk8cV2WlQRr&#10;ZR3ELbSRkr2rhrwUTakrvQ0NYvo1dZ8/Iv3ueQPWmW1xDdXgkQDYo4yeao6h5N2Csbc9+3NVgBbT&#10;J5T4JxmudRRUtZbG1dzMLxVUAjHNJqN4xUBB8yjPsapG+jWQSTYbsGWqE+ot5+7AK+h9K64cvUUm&#10;+h1MMUKxxTvIu5gGPsfSrNjJvMhbaFB71maWn2uDCtnHIHpUt7PDZ2zYkUOeOv3q057omKZ0um3S&#10;EOu9QQtZx1SF75l8gqFbBIqra2TNbCaF+oGMHn8ayrpnt7kq3B9fWphNK7G9Y7G5q7wz2/7t1cn9&#10;K55JrhGD7irA557VILkxxM/HT1osoftbsHVznptODR9ZexLWmhfW9aVVn2+UVADAdOaHu1+URqCG&#10;b5mA5FU9Tt2tojCzd/Xmn6RdQyXEUNwAirwG9a2i2prQh3JfEokewH2Y4dh83+1XNpNc+SkEkfU7&#10;X7k12YaOfVXsWjDRDhHBxXNeIYbrQ9abGSMA8cgDPSuqabE2znb/AEDUrXVRfQ5Tdj5OxFX47IsH&#10;lU7XxlgB1rsIrhb7TlljSMs64YNzj/CsFoZLOSTzBgnoCeD+NckYTbux+mphSvEsWzcTJjJyMVc0&#10;2dlt1gkzknCsec1dTTrTUJM7fLkHzZXv61NBpdvDdRRvKqjJ2Ddgsfxq+ZRdjoSfLcI7N4oGuJHQ&#10;vkbF9f8ACpRrTR6c6SKAjjoR0+hrQSGFztlbjOQG4rE1PT2uGlgtbpHTOQh9fSrumxQk49Cmvlux&#10;dZep6GqF/rljZTLbyIHkJGCT8v0NVIzJZzGNx8i8FCcbfxrntQWK617EoCoR2OT7VooictLpGvrW&#10;nSXE6uMgSjK+hHt7VvaJGdJ0KeKRXLAYVsHB9axUtbx5IPs9wZI4WGVbnavfHtXq6aLFrWlxW8RV&#10;UjiwFPTcRzWNTlXxMxafPdHnuizzXSvHvykh+XsR9an1Dw3dwPE6uwy/zMBkHPtXUf8ACKXOlQIz&#10;wje3Rh0x6VoaWs6PG1wm9em2ud1UvhNFFyjrucFr+hX1hCjQbm7q5yR+Vc5qsmox7JSzFh6dQa9+&#10;vNFXUrGSONxFKo3RnHX2Ned6xo15DeCG6gBG7BkQYH5dq2VeLiTJSiYd5qsMehxG8LrMMKQf4gK4&#10;Dx1qd7HcpDbyFIwARnnOec17hqnhK01LRIo41G4MGU471zniP4XpdoW85Vfy8qG7/SlKrDmTLUZ2&#10;0R4lBrE6r++KsM88V1PhO8s5Ee6n2HYCQP8AGsbXvCl7Y3n2fBbJIBAp2j6XcW7NZpGWdxk5GMn6&#10;V0c6tdGfNr7x3KeJtJuCsMkL26t8gkCbgT/SsG+uLrStZZLcIx4KsDnIPvVa2sdRt7v7I8A2ycEt&#10;93610d/ovk2Spcjy7lQDn2+tX7RA5XdkT63riT+HGidYIWkXbu6ktiuO8HX02iXZWfc9sWB27vzr&#10;SvIZJLeOMQNcBW4I7VqaJ8PbzW42kll8tMcJnBH40qtRKJEp6+Z1Wp6vCNEh1fRdoVTtOetcJf2e&#10;rSzHWIFZmPJOcVszaNc6Xa/2bOZRCDjH8JFThpLeEQncsar0I64rng9y3JTtbQ5G41rWLO8hvBcE&#10;uowV7AelZviPWJdalG0MTj5lzxVvV7We7unSMMoydvGM1mQaXeWztPjhTnOP0rpjSjo7A6rfunSe&#10;AdNnYI0jSEK+dpP9K9StdH8nUEuHn8uFxwAOc15NoWvfZrmHcdoyAT6/WvVtVv5Lzw/HPbFCQBnt&#10;xWVV2NKUI232MTxTiPVjI0hdcYDelc09lcLe7reRzuGQo549a7uHTY9Q0mC7dSHX/WJjke9YviBj&#10;YyedEqgAfKQOntRGSeg2upoWl5eWcUcl0BtwM8YxRrLw6g8VwhUkDk57Vxc/iSaRfs4YlieR6UNe&#10;MsYG7lqcqKkNyTVjtdLvobIlYnU9ckV0PhXxOs+qi2t3zj7wPIz714xpGpSy6/HprZUTNt8wdcep&#10;Fe2aJoFrZW0TJGFmcDewXk/jXHVgqegRnd+6egWcw8veY1zn0rQgkimO05BxxWBpExEGw5+X1q5D&#10;JukLDiuGUrHSpGgI9sxPv+dTscxkdMgiqqy7vmJzSiYtjrUFx3Pmf4+q2n+KRfKSA6FCoGAK810v&#10;xJdQXJKyfKc8MeK+kfiv4Xtta1ER3BAldP3JPRvb6185eO/C8/h3UTDKpXngEV7WGgp00eZObp1G&#10;uhHrOpPdqZPOBz2FYCXDx3CzJ1VgwBNJsIB61E4YdRXTGKSKvd3Oik1iR3WW3mKrnPlk5we9acWq&#10;3V5Ekc2z5SM8da5fw9bNd6gkZwBWzfWstjqCx7XIJ9KThETn3NK/8Saro92sdtcP5aAbA3OB6V3v&#10;hzxg2oada+cvkz7vn8s4DA+1eceQuorGzZLoSGB64FQ2008GokQExqnYHqKmcE0NTezPom2+ZQDJ&#10;hsZ/CtPT7qGK58tuSOMqcg15l4Q1jUbq3zNmQKNuemAPStObxB9hv1H3t3GT2FeVOnKUuU2hyrU9&#10;nsZFkClW+YdOOoq9JB9ot5EPLkVxXhy9u5IY3GNpGSTWrea61ttjYlW/vCpdJLQ6NGc9q0dvZ3zM&#10;shU5zgnNaGnagjQkbsnrWbrO2+3XCkkDviq1hG8YJXO31rSinJ8rMLKA3UvEZs7g7m2Yb8TVG88a&#10;bjhC+OmD2rRu9Ntb4jzAN3qOtVv+Ef0tZcbsEdM9a7/q6M1VqLQqQ+J2jZirspxnHrUum+Kpproe&#10;YxEZ49Oag1TQfMQmxi3sOOeMVX0jwnfeaXurgIA3CetY1YqJarSb5bHpui3sMlssnmZ3dq1raeJy&#10;QjAn09K4/RbU2OVlfMfGOeAK66HyTGrRsC3tXFOCaN1Z9Ctqt95Csue3IqnDcW91ZsrDoDnNJ4kW&#10;MqCx246muduLqK1t3dJcjHINYpXIUfeMvVL63tL1kQhWz1z2rRg1UTW22V8gjrmvJvEutIdYdycK&#10;xxnPAqfR9bkSPaZS6kcCumFDS7Qoz6HpMLwwuXUAA8/SoJ7tEuBMWOPWuQ/tyaVWBTA+uBWXr3ii&#10;3tbExrMHdgRgHJpxotsi6O/1TxJZ28e9XBfHBz1NcsvjaSfUBC12FQnHWvM5NUnuQdzsA3UA8VkX&#10;UjxSeYHY4OeTyK6fqsdmL27TPoX/AISMQ2yhz5gU8EGrmkawlzJuQsMdQa8U8O6vNqlm1nM7C8hG&#10;5W6eYnp9RXV+GtXTT5Al8pKk/K2cEfjUVcPyRujZVeZ2PTLqQ7RJEWbknG7vSxa5C+2MyHd0Kvxg&#10;1lW11ay2/nJKrRk4JU8iswrAspbzg+48MaypJN2Y5twO+sHZmPtyD/KttLj92Hx8x6mvP9N8RQxs&#10;Y2A3oMfWutsNXtbqJTFtII6DqKdelLdEw1NhJon4dvm9DVO+CrukAyQeAaCY3G7jPY1PAI3ysnIr&#10;kaaepry3GwSb4B5oAyM59a0tPt4BaNjaA33jVR4VCEL8w7CsJLi4spZEZmMZPANdFPlvoQ/7xh+P&#10;fDc11G7WpKnkAg9q8/h0k2VoGvI8EMc88Gvb7WeG4tPnYDHY15d8TJcK0Vmhbg546100qri7M5Kt&#10;L2b5ujOUn1WEXAhRDHAD1I5/SnSapYo4I3A+3GPevPNX1C5WdoPLlQZ680+2aVrYmWRsds8mupzu&#10;hQkmjvbu4sb9QrTZ4x8xziuo8MJY2dkpWUmRT0xwfevG7GcrMN8hAHSut0LVmyiCRjg/drKcLo3p&#10;Si3zWPV7fUCsoCA89AK6uzlkmgXOQxFcZo+PsiTFMv1Het/TrmZwu4lcfpXnSprmOhNrQ20IhAy+&#10;XPYdq1LWVXiKudwx3rHTZtD5yfU1YSQtwuOPSiUV0Gthmu6Ws9q8lsuZCOleLePNL1iHL+SfLBPB&#10;9K90tmZX5zRqOm2epwmKeNTnvWd3FnNVoyavBnyHDpVxe3jKQynrg8V0Vj4bmhEe5mJIypx1r2bV&#10;PA9vDM0kCKDjsvWsC+0ia2ZVZvkXoB2rvjVUkccee/vHnWo6bcqghHKk4b1Fbuj6DbxxxMVVyMYN&#10;bWoaJcTOjxr8metTxNFaMFIHy8VTXMjSm05O5p6ZYnzoxDHtGMdOorW1G1KW+QMFetVrHU41gVo4&#10;wx9qTU75rmLAbacYrlnTsbSm9kUwBnA5zU1wkjR/KCGxzUmkwxpGZJDljx7VYkbD4UYGaxerNEna&#10;5mQG5SUAqccZOK3rEO4O8EYp9tD8p3AZPTIq3any22sOO+aiRUebqUZwuCvOc+lOtUmxtwdnbNaz&#10;xpsyqAHNQhVVsdP5Vm1ctJlmxQquGwQRzRcW6sGMfD449qdBMvCkgH3p5XGWDdfTtWbggcTltWs5&#10;irSHLMvbHWueh1JPtBt2jxg/e7Gu4vIN0bgOQxznByawRpdpG5byyHb+L/61NSMbWkcprulzahIp&#10;sWffnLAE8Vzer2F1aHbOrE9eR39K9OgVLO8IXJ9wO1Y/imFZrrdtBBHQ+tbUqii9jOceqPL9Quo9&#10;NtN+SbhiWwp+6PeualuJdTnUzMSM962PHVjcQ3PmDPl5rCs7yPYqrGQw65r1qUrxujOMrvU6/wCz&#10;2MemrHFMoI4A6NXM3Sq8xDncB0NLPdSKvz4HoKq+c0jZ6/SqUeoT95kFxDHH8wHFZ6szSfKpHNax&#10;3TfKVyAamOigoJVbb6VSmluT1DT5XhIJJP0rbmubd4CDgs3Rc9KxLa3LzLEWIGcZ9K6O30SMwrIs&#10;gJPQGm5FPVGfaab5haVuAgzg96wdVaT7WYl39a9Dg08rbtGzSD6DIqgvh+1WQyy/PuPy+1ZSrxiR&#10;rdJHF2enM4Ekmeexq4YRGwbB4611k+kxRoPKbt3pdP0y3lzG2C5Py47URqe0NEmjmbm4zFhQeBVv&#10;w9ZtqVwI5OBj860Nd0OK1CshCg/zrW8LaBciNLxmMMQ5Hq1RN8sXy7hFqT1Gz6X/AGYEMPIzkjHS&#10;tzTGspoDJMUjZe2etWLu5gEZWZUYHjJrOjsYLxn8qWMkdV3AH8KxpOb+IqKcb21RPdpat/qMcdCD&#10;xUtjdJhYWkUDpgnrXKy291Z3LKJJOTzk5ogW5NxneV+p4oqp9WOnNLod/Zt5L+YgBBrXtrqP/WEB&#10;QPpXG2l1IiCPH41q27STRYXAzxgVFODnI15kh3ifSZNStE1WwUCWNgwAPU//AKqn0q9+26U8dzCi&#10;TchlB6mqWi+JoI7GKGYN8/cdB71vGPTpbWS6R449qhs4Az/jVOL2ZlFOTTW5g391DprRIIyochuO&#10;n41S1m/nlJhjtGliZchx0FRa/ezbQxjWaD+FkIOPrV/w7r+mppEttftFCy5C7hzXRGFtxybi+VGt&#10;4PvpLmVkli4CBB7V1EkeoRxcSMCpwufSuO8MajafbWFtIrq5zg9q7S21b7QpVXQsvHqKxq+7Immn&#10;qmy9ZyGSJIphuarltMsEuT93H3c1zXi7WU0uCKcR8MBu29qoQeIiy+aPnD8KfSpUHJXOiUVFLmZ6&#10;Cl7G7hdoyehNTlY50ZJFDD6VyEF1JJbLLzuGK6LTJmlhyzYasqjaM07mR4u0V/7JuPsnzZUkeo9a&#10;4rSvtUVgttO27Z3PpXrsSiRTG+CCMc15bqKNb6zPZrtZRIQuDzWuHn0NHC8b9hrxCRNqkA9qhu0k&#10;ZE3fMyrhjirgRkQSYI+vrUGgXbXGvtZXkLqrI2yTHyk+ldqfUwl7up5N43t9Tt7tpk3eTncvrVTw&#10;rr15BceTMC28YA9K9T1+1hu5XguICAG25A7VFbeDNPZftMca/Lxle1XU5ZKzJqKXNeJytpq0UsM4&#10;jkBkX7yselaXh3WXS3ifz1KMxV8+vrUHiHwSkcv2izmaM853HrmuU1C01jR9O2y2+5GYlZFzzmue&#10;WHutAk3dXR6vpt0ylnE4YO3GDXUW91viAVssBXhuleIJLe3hV25/iLHkV2ll4qj8qCSNsg8EgHpX&#10;DOhKLKjU1uzv3vJGlC7hkHkEVdtptx69ugrH0+7iudnTdtyD6irVrdKs7q69OmK5+ptF82puW0kk&#10;Y3KxI6HFX0uILm3aGdA6t8p9hWVYzAOx3cEUkztFMWB+UjGBQkjRFO48G6esha0fYrHOBxz9aq6j&#10;4CiuoN3nKJfXFbtndEuVble3tV5LzGA350nKV7mLgrnjXiHwBqFlN5lmx3enY1e8O6RfxWAhuYyr&#10;g8nFevM8csRJUE9s1UZrRcxvGqNVSqykrEOi+a6Zg6LAYlIY54GPwq9NIPLO5BnHIzS3UfllfLG4&#10;E9RUAVZSw3bWHUGs43TNorlQQ7d+FIVT6+tSz2ZlQeXgt3x3qldRypgr0zkYq/ZMVO5mxj3rRjWm&#10;hiaxaSR5ZUYj+LHb3rmXuJEuJInLIufl3V6JMQzFuoNUL/QrHUG3SDYh7qOhraEkNvQwNNuIVAVd&#10;pbGSw9avf2pGp8uVfmzgEGqVz4S1TTopJNOm+0Rg5WNzziuSvtWk/tyO0mjaJ1++rVvGPNsQpWWq&#10;PUIbxTB5gJbAyantNQR5htDDdjkjFcPBrjW8IbhkOcjPet3R9Rju4YpRxuHJ9KHC2onLY66GGOVy&#10;o+p/xqRVmtZgPvL2Pp7Vl213Lbt8pyM8/StW2vBOzITnjkHpWMlZg9Cj4ysDfacWEeWHPSvL/tD6&#10;ddHz4QUB+bI7V7HE4iDLuBGfumuH8caDIZXureMmGQZwO3tQn0Ja5tTMt9WsnjGzaFP90dTW3YXU&#10;flFpFGMcZrz5tKuMebDlCpyF/wAasQ63cwBFlTOzhhT6Aqqvqj0BJk3YbCjOVqG/v0dWiYKHRsMf&#10;aqGmM19bebCxY5yB2z6VpDSg0n2gMPn5K470lJA5J7GppsjSWiBm3KV4NWoJ0jYRv09ai0mxit7Y&#10;qrHGeBnOKnms18xZBJ07etZXVwjexeZTkMpHHOfWqd+POHmRYV885HWpBdNH+7EJYAdaE8mWNkbg&#10;n3wRRtqXdMxtaQC3Mj5AAyMHvXEf25C0sixn7p616NqenfabSSGKYOxHC55rml8MRN5y3EBjDjOc&#10;cUNoxrRutEZK6iLix3xbgx6E1iTeItVspQjQF4g/zkdhW7rNt/ZNqIkjLJkbW9KbYRrcwASR/eXJ&#10;B7mlF2MFF25XuWdC8RRXrJlcq/3ge1a5tY2nRoQuPQd65FtHkt7xPJIGW9a6aKO6srqB2X5COcnk&#10;UnHsZtPZmX4ktZIna3YZEhwCT0rh7zSTeWz29zgXMDHy5VH3kPb6ivXfF0Md3oIuo8iRBngc15i+&#10;ozzT3C4RZoiNoA4Ir08NNOB1RjouxkaHp0knnWs7OuwfI59fpWv9qmsbXy5Jeh4rJOoTvPIy4HXP&#10;tUCSTXTrDNKxII2A96iq09C4csNjQs7y4Z2cSgNn9Kt3GoGNWkY5I61QjhhMbeXIA4OGXPQ1Uvbk&#10;LbFXPQ9TxXLGnaROqZb/ALRNxmSNm2+gFULjVHeUxhunHFT6fdWs8TLbzYlxhgBgVlIsYvHg2sZS&#10;ecnit6cVKWpLk7HoPg/Ufs9pJ5jkFRhvUVn69e/bLtWhJKq2R6ViaXdSAPbyt8mNu4Hn8fWug0OG&#10;GBHN6qup+6eh9q6o0kk2iFKXLyo7LQ77daRuMZKjPbNUPGFyiPDJGpPzfMR2Heq+lRXk8ii1izET&#10;wTSa/bajboy+SHXb1Azg965Ir3rMuNZWcStB5rB2XOxhlc81NBqNxYwF2APpiszQbxpQVkidMEgl&#10;uBW2paSMKq717lcf1pOCg2RGV9UJbxz6hbLcPIN7clfStG00h5pQfMG3I3HHfFT6Za/ufNWGQAe1&#10;bunpJHJsMJTeM5bofxrXDVHJO4Sh3MGWSGx1qO3dnErDjjg+mT2qtqDXNxdzfaSJIweFOCPzrrL+&#10;xhmuF+RGl255rmtTJj1JbRhlV5cL+lbyk3EJXT8igqTR27S2+FZR77fyqvdSNrCqnmIZcbRgYUet&#10;dXp7SFGjSBHgwSARytU9MtobO8adow6sT8pHXNKi7Lctqy0OOgtNW0+Ce6XmaBj0PboBWXpcviS8&#10;1tLhIFMUfARucepFer3ejs1tcX0TMIcFiqjgjHf6VyPhR5LPVbiC4YEF8oxGML2pzcV7wOUkuW49&#10;UvZBh4myeGXHQ1i+I7cae/m7WU9Sc9OK9MtZIbqQqdnmDkY4rG8W6EuoR7ZAQoGdw9PeqUkxXau3&#10;qeT6hcSMizCNjuGSfWufvHH2xbhMemPavTdZso2tEt7C0iCou1ixOWPcmvM/EFncRXDCNWy3G0Dv&#10;WsZR2QnN21Oj8N6g32uJY4iyY9M4Fek6fqlxbhGhjYxZwQo5ryP4cxaoNQfzLOTywRhmNe3WpU24&#10;W5tIgNoYOvBB964cRrKxpSlzbFnVdYmj04+YoYYynp9K53T/ABJFeMWEiRyIcbC3INS6yJprSaLc&#10;Gh2lsocY/wDr1zWm6B5u66hf5+pHoPWsowSR0Sm1ZJHf+H9Smuo5HMm0qT360zVtQWIkzw7v9o1g&#10;eEZmtbqSGT7ud3XrXU6mILm14QEgZAIzU8obot6BNbyW4aSMAHp9KdrMIuGCo2wY4cdBWNqF80Gi&#10;u8MO2ZE9cVF4fv2uokE0mGbBYHoDUuNtSlNLQo654ZhuIcOnmMfvOOorn7/w5Z20SMuBKnKOOCfY&#10;16OsDWt0dsm6JuQDyM1j+KtG+2oLiJynsOma1pzsjGdNb2OF+wLfXAkdhGyj7wHJPpWVqwLO8G4l&#10;k71fmW8trl4ZGLAjjd1FVII/POWYFm53GtqM7Oxl0K9rbzQJCUfYkjAswr0vQybCHfg4KgnA6n2r&#10;z9be4jjKYJB5BI4+tdroF1MdIVJGWQRjAz1qpVdbMmEbyN6zjt9T+074UDlTuEi4DVmXOg2d1Y+S&#10;kO2QZAYDkGtKw3JGk3zAnsPT3pt7eK2YLeTaw5461tSaa0HKHVnndxoFzayyytGslqoO0+n+FcbN&#10;fMlybXy1dGf8ga9omhklsZlDgkoeK8kfwvq11fzSQQsMMSpwMdeldF7R1Zl8OxftfAcEV1HdsqyR&#10;thhhc5Bq7fpcW999ktbdpLQAMEI6V2XhuRjYw20sfl3CDaQ3qPetlIbZJxcTWiBvuliM5rzZVW5W&#10;Z0qlp7plaTaPb6dukBTIyDXPazp0bWk1xcJJgZK5HH1r1COK0ltxEsfynpjtVS70OO7sHtJcOG/i&#10;9vSinNxZUqbsfLmszpbal5OxgQfvY6itazaL7EzswY9RzyK9K+Ivw8ufsf2jTYVl8tcnC8ge9eH3&#10;c1zp108cjKJEPAP8jXoKfMtDmi7O0kdj4Hggl19p5gqMozFn1z0r2TTtT3SLmTBXrjkA18/+HNQW&#10;S7WZmJOeBnGDXqXh6/SO1Z2OVz3/AL1cGJ5r3OilFJaHqOn3imGRpVGHH3s96W2dkcYbdznNcvoV&#10;+14A42gg4O3PIqe41hbHWEtZF2rL3IOK8+aujpsktWdokqqgODk9afJMsahie/FZRkkRY2UFlIyc&#10;VV8Qag1vY+YqtleeBmsacW2NNLUpfEG0l1JYUt5QsiuJE9ffFeV/Gnw1qNzbQzPHI235s4yFHua3&#10;dQ1bUZ70TZ2bDwVPIH0rp7nztR8Jy/8ALXfG3GK9SlUlSVjjr04VG2mfJt1F5DmN/vDr7VWUK8oX&#10;sSK6fXPD+p/aZpfsz+XuPP8ASsRNPmVslWBB78V6cZqSOSE4mr4btETVp4kkG0Kdp9RWkL+3kvRF&#10;cbnnU4U+1ZWg2F1dX0qwb9ypkkdqmvtPOnOlxdMVcMGBPGSKtrQptXNm0WK31VJ4wjK+RJG/TBp8&#10;2n6fDMtxbzrI+cPEDkD8awRNJql6sqqI3b5cA9c1WhtbyHVTxJtRssOoA96xcG1oyrx7HrXhe6sI&#10;oGT7PIjAZJ3ZH0qvei2uboSqwVV+YKTg/jXnL+J71LkLuVVU8YH861hem8iW5Y/Me4PQ1iqclI1u&#10;rHrvhfXlysJbBxxiurluodQiECKCc5znpXhuk3FwI/3JYYPLjrzXX+HdXntQA7liOpbqameH6msa&#10;qejO+klisbYxBdxz1NQ2j+cN6qDk49KoPqtgbYyXM22Q/dHvVG11W5lDRxKEU/dbqaiEOXUJWujf&#10;ms2Zt1vJ83cZrO1SRrVD5sqBvX3qKOHU45Q+4SA88cfjWZqutyShrW6hQAMRhlya3U2ZNLozotAu&#10;2uo3DLkdQwFSyGZ/M8tgrLnBzVDw5fCGzEaxoidhjvUizmW5cHCN1Kg8H6VhKLm7mivFK4h1ArEV&#10;kuFil+6u7mrWg69LZ25S+Y5UnBx1HrXIeLVktMXccZkBbp2p2h+IrXV5ooZl2SquCmKwqx93QIzv&#10;K3U6LxtrqyWsU0EhUYOQa8r1rxkGDWvmruHUbq674nCOOzYQ4jAUEbehHrXglyv+mF927B4PrVYa&#10;ipLUmrUcZWRtarcNcZYnocg0/Q5ptwldm2A+tJBYSTWzM5AUDOc1XSX7MCqnI9u9d8UrcqMU3e5s&#10;eIPEBVDHArKD1J71x8l47SbjlqmvpvMc88UWVi0ymTa2BWkIqJMpOR03hTTFvIXlkkCALkqxwaq+&#10;JrKK3l2qV4Gfvdalt5p4bAQQqpj5yx+8KyLuOaVTuyeKq8RO2hBpd41pepcwth06GteS/uru4GJP&#10;mkODmuXuv3eQOx496ktppG2tuwfbtSkrlqV0eq+GrfWI4UjPmNGxG5SuQa7q30d3szcR5cAYdDxi&#10;vIvBmpapJfpGt9MVB5DsSK9u0GaeW0+yzlHOOHBxmsfZRTuaW5lueVa/dSWd63kyTL8xXJ4Jr0f4&#10;cQyx6akkkjSF+etUfFPhaCa82OwJYblz2qHw9a3tjIIYpZEZTgbTx+VYTfNHQzoycH7x6fbylCFk&#10;zjp1xira3CA5Vjj3riT/AGpcXSpeTmNTySnBI9avaneSWbLBE/nRY++fvA1wulrqzsVTR2O2hnVo&#10;znrVeSC1uFYyMcgHvXPaNqVxMFjk49G9a17iyuSQ4kKxn0HNVypbA5rqiiG2O0UTfL/Op7zw9az2&#10;rLIodmXIb0ojWG2lZm5I6Bqq3XiTfmJU+Zew6gVMqjsPkjJas828S+AWa7dreMnJ6elc5eeEby0t&#10;mEtvtx1zX0DYM0saO6AnHU96wPF8m792U69MiqoV5XszlnhvZRckz5y1TS7i3O4QuBjI4qx4LLyX&#10;8iyLj0z617hc6Lb3WjfvYhkKe1cWnho2Vx9pVQqEZHGc/j2rulVdjno1JRmlLY7Hw1dRqiRSEEkA&#10;DPrW3clVAKck9MV57pksnnlZHCBT1zjFb8OrKzom7cR71xct3c9bmjJXR0E+oNGqqwJB4IBq3Z3m&#10;ArZIHese323DL24zV1I9nyZ+U9aLWGmzoLe9RwrKR6YFaVrIWNcnGhtyCGYrngE1raZelsKamSTG&#10;nc3pUEkZ7964jxVAsbM4U7vauzt5e2RS3lna3cJWZQfwpRlyvUwrUubY8ofxFFa25hZWJUYHtXOy&#10;3X2qcvkgE8V2nivwfFLO0lu2PauPl06e1uPKZDuA9K7qc4nHrf3kXrKa4YGOMjb3BFa7Wckdt87Y&#10;OO1Y1rFNAok2yD0JFX7jxDAsAjmJ39OnWpqpS2Li7CWsssTlNx64xmtKOYk4YiuYl1i1V9zZXPQ1&#10;LFrMbDcpByPWuXkudMNtT0CyQGLe2OnHNSWpEk/phuTXKaXqUssQzIQM4IHPauktH22zyAg4Gaxl&#10;Bo1aNaQj7ozVOQnePTPINZ8dxdTykrwmeoqeG7Duy/fI6H6UnG2glJMvRICNx4HpmrUJ+Q5B9qq2&#10;csciHHJqaW5WIlWH+FTKOhTK0iOp3MCfU1j3RkaQuoIBPSuktZYbhex45qLU7WJLKR0UDAyKxSs9&#10;TCqmjkLmSBGzI4B781h61JE8ZmSTlM4rJ8V6hJFdMTkBT+FZVvdpqURRJTs77K7adKNrsyU1KOxl&#10;eIZhfMYd/APes1dKgtYFdFLMevFa0lpHHMyBWL44zSmxugFaRvk7ZHWumM4xVkZwV9Tk9ZtmcjYp&#10;UCoLaFkVgRz6EV2semfaplZl+TPI9akvdItIpDt456HpTlV5UJx3OLgVk+taunAzR+VzknFJq9md&#10;5W3DHHJwMVZ0KzmglSQq7AN6U+dNXFBX0Ztad4TMgEmfrXVaf4fCoFlTGB1PejQL4NKiSLyPbFdT&#10;dv8A6L+7U7iM5rlnVkbKkrabHOnT4Vl2IwzkVFeaC8kZMbJz04pCtxHcElup5J9a6DS7eSbDeYCA&#10;vr0NQ53sZuldXRxcGizRylbkMoJ9OnvV+3020tXLrgEHIxXV3ejtcSiSSTauOlWF0S0FuI1wMetD&#10;xEk9Co3scVdW1rNh5Iw+3kKemaytW1fVGARFSOJeFVU4Ars9T0EAl4JGwvYd6zl0meW0dXibOeDi&#10;sKuNnfQhO6ZweoXsi253/M4HQetc1LcyzIzK2znnHFdF4q0SaOVgOB6g81yUyvatyd3rkV14dqWt&#10;yFK5q6XLdcNvd9vQE1ppeMxCsAp7kVjafPIWBVQR7d602R5AG8s5z0FdE0upq9EakN75QH7w471q&#10;WWqs2PLGcH061z4gMigElccmtHR9sM6qeRn171EJKOxpBtuxj6BDqU16rzIVT+H/AD61p+MtUmtL&#10;JLVWMZ3fn7V23h4W9xBGtxbJE6nn296d428H2PiLSt1tII7qH50K9/Wu5uHNcxpOd3I8knm1C3sP&#10;MgkYxrg7c9M05NYtry0ijZB9o+6SR1FdDq/h2807Tha7WdnXOSOprA8IeHLqa/ngnQh1ORVLltcU&#10;5OMU3ub3hC6ddQKrgOq7sE43Cux8P6gw1KSF8qTzk96wLLw3cRqtxGpWcZUZqsJGtkb7TIwmVzjn&#10;tWEoKTuOHNa50vil7q7nR0kzEpAKduvWpYLmO38qNkQqvHPTFc7dancz26/Z9rEc4qW6kSPQBNvD&#10;Tufu+9aqC5bGkpc8kei6PqENwu3btXHUdK27O5aK48jt2ry/wzcXkLJbbjIrjdn0r0/TpI5Ut/OK&#10;q68bvWuGtT5RU582htPcmDZgHPtXn3jqwuJvELzW7NGpG4MDg5rvrlVa8ihIBCjIz3NZ3jC3jaxM&#10;igBx3x2rGjJQmb3fwo4fR5dRt7KW1vXE6scq56j6VZ06O7e4cxRg+WhfJPOO9MiP7nOe9WrK6aCY&#10;SwsQ2NpOO1ego22MNbWZVnBeXL85PINUEt7y1mZrK7kRD1RjlfyrWutrkuuM55qjuO7pnnFaWuim&#10;WlZ54Nk8anPXHf3puoadBcaHDYtEjCEnkjqDUttPEW2/d9aJmdZvLCgr2YGpW4LucDr/AIShSwma&#10;3jw6qWAA4IrntIvFhK2Vwuwp616/BAdpQ/Mc/L7D0rM8QeE7LVIc+RHHL3YDB+tVNKaszKUbrTcZ&#10;4f1G3WBHik3Ig2nnoK37iSOVFmt2B3c8V51qHhvWNKspVsJnIPJ2jOQO1VtE8VXdheJBdxgBvlYM&#10;vevMqYSSd0XTnyLXQ9S0u8YkK2dynPWtmR/MGa4ix1qza7jD/KzHgCuosr2C4jkjjyxA+b2rlasz&#10;eLS6l+Dk5HWrmx2xtYA+lV9NT7QMIOfSrk2n3KsrBWXBz05NDsVcEmdFMcikMD+lRzSiQjuQfyqx&#10;fRSom9kPA9Kzo28xCwGMVK0H0LU7CNEUYZc1C0ETBnjOG9B3pu5z8uSBVczyW8yoVJQjrnv6U+W4&#10;O3UsRLMwPyhl9e4qK5EkY3RrjPv1FVre7/0mRUJxmrt02bcfNgg54oV0x9bFMX7M5hkQqccHGM1e&#10;tLjevlkYAHWqSyQzfK4AYc4xSSXMUIGHAFEtdidWa9vPI37tG3CuU8deGrfV/wDS0Gy4QfeU84Fb&#10;FjdrGS6yYCn5vpVa61L948kO14mOSK2pVHBlaNWex4/crd6Zq+ya4aS2YZIOetdR4d1q1sZVIVih&#10;OTk9BXUatouk63E7rH5UjDAAPQ1xd2mm6O5stWhkidMiOVRkHniut1FUOdwaemx019rUf9ohradh&#10;GwzgGuj0i8mLKysHBA9jXnFlA0kf2hFLLjII9K6jSZry2MEjhWRSMnODj3Fc0nzOyJdTud1cSMpE&#10;m4AN94GpvtEU1myP94DBFZzXtvd2+5WCnHT0qvHIwgI8zcGJ5oaYOa3MDUoHF/LGsZAPII6GoE0n&#10;cB9ohXDcE45xWpqe9Skigtg8EdhViORry32BNpA7VLi0QrTe43w9p8GngxwS71B4BaultjCY920Z&#10;6gg1yVvpt7HcFwSRnp2NbVqrxxhVJ3A1ShqbJJaJGxG0bJ8vyZ9OKi8ySJzGzhk6qapx3TIfmGfY&#10;9qnljEkJZDtfGQaThZmiimL9oywBODUUrP5glUg4x+PtWe8t15ihowsinkkdRUk0jODj5TjrQ4jU&#10;Vc0BdYnDFD7+1a8c0d3B5ZwTjg1zkMu1P3hzxitHTJNvGe/Ax0rDW5pZWKuoW8Ekh0+6jyH+4SK5&#10;jUNPms2HlZaMNhgR0967fX7GbULEyWe37TEpZAxwHx2+tZGh6gt9Y+XfQeVOvyOrjBzWsY6HLKKU&#10;jiL/AFeO3v4Ul38EZJHAGfWu0ku4ZLNJFIPGcjk4+lYHiPw7Ml8biyhR4n5dGbjNVpm1PTYVaS1i&#10;CH0fOK1dK+wOL59TodW8ybTFjhkCqwOB615F4njjsbmUSc7s5YcZrQ8Was0lszfbJIzkADfggd68&#10;z13U5JWEIu3mKk43HJx9a3o0pR0FO0VY6KC5i2K+4kE4Pcipnl2ybtwwD8re9cP/AGkyFQsmDwCB&#10;3refa2nw3qzb5cbXiB+YehHqKUoNPUwUzRV5PtjXrTfvIx83PBHvVLWL5rtfMjcNGem2qlxNLb2U&#10;qNh2lUZJHIqtZSxRWqhe33l9K3VPS4+bXQfaXtzbMzWy/Pj7xGQKW11aaS/ae4IaQjb8o7VpR3Vq&#10;sBZ4QQRyehxXOv5bXTSW+Mk8ZqoJyvdD1sdYmoW8WmtdvIFfoB3JFaGi+IReWyLI+wfwg/1rz/UR&#10;O8Sxuu0ZzkDvVuxSf7Igt8+YOtdXLaNiHOx7v4Fubi1u3uJcfZuB1Awceldna3tpqAfywrRtw3ua&#10;8p8F29y2m2rah5hYfKrDg4967/SLi3M4hDLGUGCMYBPtXDKFnoYxlfVE+seF4bi0YLHtHUheD+lV&#10;tN0C6trNliKsgIIDdfzrZg1T995LMpxWj56iI7VwBzis7e9Zm8Y6FbSYJIrIpJ/rG96r2Ul1C7wz&#10;KSpJ2g84q0NWtobgKyjHGSKuebHcyGRVHFYqLhLQ3WsbEE22G3+0MrAr3xUUMUEji5yjs467etaU&#10;cf2uB45MbTx/9esPXdMutPsXbT3dwvIXrWs6iloty4x7l61l+xGcSEBZBxtHamt9ke2W4PK7s59K&#10;8+Gp38jqlyTgfw+ldLpd9G8C2svEZGN3XaajWGtx8sXsdhpOoW/MG5WiYdPWsTXrG2FxJNHHtyc5&#10;A4ArJurebTSbhJnKjBAHoTV7+2oJ4QjHh15pX5tgVtpHOHV1trxZF+YqQMDqK6nUL1HjVI2yMdc1&#10;x13pyyauJLZgxJLHA4FWYtSjhd/tXy7fvdhn0z610U9FYxa1djYg0pZT5xJ8s/eB7VFLpGlyTeT9&#10;mUliDu6YqPTtUkvoiYyEjXjaD2qRrpVG4Ou8dM1Lnyt2IjFPcItPhs7qNYLZNv8AFjvW1Nb+ZCPK&#10;2KMYINY51NGxIVC47ZovdXW3sWulcDAyydTWCm3I1g1exi6ncSWyzWyAEd6yZtdtdE0y3junwGbb&#10;5nUnJ61X8QeIoVEs1pKJDIMnIHBrF8M31hqqy298VlYnIzwFru9mnG7RbbjszrdPs57m4Wa3uRLb&#10;kbhKh/Suz0KWGSHcSSVO3DD+lcn4Yt5oEeC1dY4P4VJz+NXWGpabdosirOrHJkTof61zzikEZaXZ&#10;2V5p9ssBfGUccjqM+tclc2lxaTsUTEXGCK6HUdWax09XZsKy5rLttaS7lKzQAIwwWH86w3RUktNT&#10;GXxBImrRWcspKY4+voa7Cy1W3uLB2mZVx0Getctq+j2drcxagroYv4sdh+NZ3iu9t00YSWQG8dkP&#10;T3p8l7JFQbu3Iz/F91ELiSSHBBJxg/1rmLC9WGTdLuK5wD2qPSpn1SR7eJWlI6nPH507WbRLS1Nt&#10;NuikxuU11QocpzSkm9Dsl1GwNtEuX3MOoHFa0UbWWkm6ziNm2gjA+b2rkvB8FstzbSXNwxUY6+np&#10;XTeNVtmuo4bbP2eJflOepPUmk3CzbWwXknexYtfEAijEbSNyce5FXru4sYES4hl3KfvDGDzXBGFw&#10;/m+ZwvT3pR5k6LN5jbVOOvB9qwjiYx1RUpNrVHbXeo29npU10C3zcAdeveuYtvFS2K5WImLOQW9a&#10;t2F1HdWvkMpKEbWzVHT9Ht01J4ZSTDj5c/yqoYtVG00ODas4o65L6y1DTY7u3gIMgBIB6/j61Y/t&#10;dkv1tWi7Ahm5BrM0u3itZEjhmHkFjlT71q3VmrASKyhk6MemKmUop6m+u5qWhOQvKlT0q/DdLCAJ&#10;WKrng+lc/Y3d1HE/mspweOKnF154DyblAIHPQ0JplaWOnkKz2zeVIjkocc5z7V8ifFa2ksvEVz9q&#10;QRlmJ+vvX0zp11FaXbASBVfpk9+9ZfizwToHi1ZriaMLcMPvqO/vWlKuoMwxEZON4o+WtCvVSQbg&#10;Np5zivTtL1ZW08KqqGcclTgE+probv4Q6VpFv5sbeamPyauT8Q+Hpku7aLT42jVfStnKNS9jnhXc&#10;PiR2PhnWktT88yovfnrXYxS22rJF5y7tjBlJFeWa54dEekQXHluXAy3bFdB4Wv7q3W2tpCMDGHbu&#10;PSuOphpWujr9qp+7Y9cSSO2hduWAHFNQLc2zSBPvggisdtatI5fIklQhh0J4NatnJGkJdHBQg8Ht&#10;WMabRbvsY7eGrK4uRMhKt/EMVqXcdto+gBGAUAff7Ee9JIyoRPC+OeRng1pSLDquneTN93HGa3Ur&#10;bmXJ23OfstO0XU9NddkIEpz5hTjFclr3wvspp99jGjd1I/ir02KytVt0ihUIo/hXpVKG4axuZY9o&#10;KZ+Uk1dOTT90znRjJK61PD7Pwnf6PrVxMluFWQbQRwB9TWD4x8Gatqlw1xIJJUVOCOgHYV7rr99H&#10;dtHCqYDdcHnPrT7a1srIxo6I8MgwwcV1zqyUTn9i/hufKNvFLpt0VO0OnDK/Ga1dA1iFtYkttTtz&#10;MlyhSN4zho27fUV7l49+F2l6tC19pcZ3YywXkj/61eF+JfCes+Hr+O7VX2wyBgSvoamhiYydieZw&#10;fLNGL4g05recttPzE4OO1WPDEzsogG091BHUd60PGE8hnKzRlVlAlRxwMHqK5/RmaO5C5wP4WHau&#10;zcuNlseo6ULVrMKq+Wf41J6H1qS4vLe3Qr5mGzjrXNWK3kqyxpuk8td/PUDvWbcXnlXUiXRYD1/u&#10;/hQ9i7pHeWk6XCLI+WAro9M2rEZkfCkAivM9LujJCfKmZouyrW9perS28iwynZG7BdzdAe2fas7R&#10;Y+ZI9M0zUhhtiHd0JNc7rEJm1Isqtkt2FX/DUn2m5MXlvG68Pxlc+xrp5tCl81J4gGB6nuDXPKXL&#10;ItpyicPqUV7Da+WkbFmHGOMVa02/NhZ+RMrSztg5x0rf1nSLz5ZjGzhOo7iuf1HMMqqsBZvUjFZV&#10;JpiTab1NW2sv7TiPmOdrDpWPL4fTTNTSSAsDwc10+iuI7KL7pz1xWdrmpKt2I9uSDzx2rnUnzWBw&#10;WjOU+I8epz6fhYdsYH3hzmvC7mSS1vSJEGVbp719L+Lb7yNAZGhV1dflbFfNmsfPqszsMDdwMV24&#10;WV7oiurVE7ksl9JMdy5TjoppsTPIwXaeTzUdqPMuFjjAPpWtFbSwTKzxFfXjpXXpEylIqLZtK4WN&#10;STmu10/R5ZNHiJj/AHmz5gvSs3TrRY5UlZgwz06V6X4fntEt/O+TAH3WIwBiqTVtQjFu5laB4fgb&#10;Sz+7j3HnkciucvtOWOS5jjjUsv8AeGOPYV1s2v6ZFeusZMZx0HQj1rkvFmsPdalELNVX0PTP1rKL&#10;94Uo2SZx2q6Be+WblYy0TZIK9PpVzwj4Tm1KB7hQCkZw69x6V6j4SuNJvrIWupQm1lx86yJ1P94V&#10;1miaJouku8yTRTQSocGPHB961bSYuWaemx5X4Z8Oz2OqsUKknhd3evSdG0rVwGZfLORwD92nXRsU&#10;mH2eNCxPpyCa6rw9+7s8zZ4GR2rkr1eVFJSWlzknN1pl476oDKCOAD8q/Srdjr+lhCvyIW/jHrW1&#10;4kW1vLVwxVJRyp65x2ryy+i+z3jTcBB1GOK4IT50VCbg7SOj1nxBc2Mgk3F0Y/KRzxWdp3imC6vw&#10;koB5Awx4NcF4m1/efs0LYXsPSsnQZJnvVk3/ADqe9dUMPzq7NlVs7dD6bsntHs0kjdV756YNdNpl&#10;3FcWqxtgnHBHcV534QvHuNORbpA8W3GCOlbul3y27jySPlPAPSuStFwdjoTTfkWvFMEkLebHkrnk&#10;+1Y2nx2xuDM43euT3rtA6albANGFauN1HTZba/ZArZJOMdMVnCRg1yS8jqrG6VolCgYxxisLxXJG&#10;jCSQY29+ozRALxIFZF+tR3trdXVo3nDoD2rNuSZ1SalGxmWGtLLObf8Ah7+hFXdTWGW1MYAK4ywx&#10;jj2rhZlktdWy5IUEf/rrXuNfh8pUVtzfdYev/wBevQptOK1OF0udXsVL3T2eF5EAUZ9OcdqqaPav&#10;HP8AvPmAPBpNV1S+ZfKto+fTHWsi0udYhmPmxtknI2jpU25Wa05RjbmOun1j7C/PPpTbLxMLibDk&#10;5zx/jXLXn2i8Ub9w59P502KOWyCt949uKS5ZdTZV9fI9a0yZbqzBZunfuKuWkSxvkdK860zX7lTG&#10;uxlXo/bBrstL1KO4C5kIP0qvYyNeeD1TOoimIxtHNWhMRCSSc46VnWU8ZYAEsPyqXU5Gt7N5UUnA&#10;6Cs3TtuTKorXMu/vAjncW696rWr2l428xozdORXLzXFxcXbghyPocVJHLNayDgg1c7WMacoy3Otn&#10;tLVoSrxgZ746VyOu+FGZHltcMTz6Zq2fEhXEcpGPU1MviaNAFX5s9CKxg5RZVSlCSued3PhnUSzM&#10;xIA/hPep9N0G68reX4U5bivUoQuo2++Rev6Vnf2bKkpSNQykVrz9zmhCUXqYGgwNG/zLu5wTntXS&#10;zK0tuiR5HYgelWbWxigHzmNRjvTZ5II0O192KhyXQ6JS92wtiI4IfLYnvz2FQ3MfyHy2GT3NUJ7l&#10;5D/o8Z5PzYqeCz1GdQxXYgwcMOtRy3dyL3LemS/ZY/3jA/Ss/WNchWTy92DWtBpczQOrbSxrltT0&#10;OUakgZSADhv/ANdCV2KVWUbRsdD4fvjIq7EYr65rp418+3ZCM56jtXOaVGLW3EaKBj0FadvcSru+&#10;bArGcdTpVmrM83+JGhKDLJIT09eorj/B8EdlHJ5agDnAbtXq/itY78bHj3DnGK42HQJVlYKG2AZ6&#10;c1rTi3Gxx06bhJs5rUGk+1PLtAPpilje4udqtnHQCrms2Mkc3zKcHuasaZbjYG2HI9q0UUiqaeqL&#10;tlaFPLHUBRT7/SVmQyLG5461raHpzSOTJvCjpx3ru9H0a1ez27fmxzkUVr9DZ0+ZbHkkWmrHbM0l&#10;uMZycjNbGlaEZrfzI48Becgda9AvdDt2xCI1Knqcc1Ye3tbHTvKQKpxjAGKzjq9SfZ6O5wMenhbq&#10;NUABzjOK6gaXJ5Ax6VQIQXokPPPrW3canBHbDDgEDpnpVzgrCpxagYtzaQqpE0QPvioLe6gtQRHH&#10;jPXFM1O6WRSyycDrzWP9rTeeD71FGg27kNu50cl550OeAR+dR22pIwMWSGHqawbrUY4oS2P8ayUv&#10;Imk83ft5znNOrQsJL3rHcLNyDvGD6VpWRXG7aDnrXD6dq1urESTKMf7Wa1bTX4WuDFGwOT6/yrm9&#10;gXTpakvjXw4NTgL28WH9RXjWt6Bf2zyfa1KoGwOOTX0Xpt2rRgPjJHNZXi/RYNQtjJ5YJA7VpRvT&#10;djKth3B80T5+0y0WGXazZ5/Kuus7SGa23KwDAdCKW48KzQ3LMN+3ORkcAVKI5LQ7VViB0GK0rTbW&#10;hpTSlHUx76OSLCdBnk+tSWMkKkOX+YdicVratYNcWY2/LKV4+tchqdrcWZ+Zsr60UJX0Fbk3R219&#10;qcttfyw3EZjKsQAKv6L4geOcRNgBzhc9z7VN4o8Mzahcy3Ed4YlJzh+mfrXNQs0TYnTy3tpNvH8W&#10;O9elNxktBzbcnY9RtZdPvpSr7WwBlT61zvihINP1kyRwiNNq/MorH07VPL1g5BKuoxk+nrWxq0wu&#10;ES6lGVdcDnrisI1OWerGlFpp7kuoThNOkvLYbl28juK8/wDs7X0kklwcHOQfeu7trSe60uW6jUJb&#10;lSoTvx61z2q2n9n6V5mNz+YA/HIBrri09ibuUFE5vRryO01B0mkCxqflLdKTXNRgu3L2xBCnjHep&#10;dX05GljljDEH74x39qTUNJjKI8DBHz86nqPWnzpE8rjdI3/Bl9FOq5Y714AzXewyPcPDbwjDcZ57&#10;DvXO+FPD9lbWtqy4EoALehFddawwT3guoXy8XDAdK4qk02zOlztPQ6tUEsUZPzSxjG7GMisrxHOv&#10;9nyhvTIU1ee5FvAZpCFVhxz3rndRv4rrzLZcOzDhTXLSi5SO2CSVzmPOVhwcD61NZyYkB5NUrjy4&#10;5Cq9j2pn9oW1ihluTtQdDjNery6HO73NW5/1gZcgDqKrq+eRj6VHFfxXiCWHdsIzz3q9D5JQLj5s&#10;ZpJg3fYoiQeeyFSrAdPWrUcy+WORmnPBF5wfbhwOGqlfL9n8shSVDqWCjnGeabSBXNq0v7YW6wuM&#10;StJtDHgfStbUIfsKRtcghXxhl549RXLatHp8s4ks4mh+6zYY4Y+oHapv7QlniWKaR2RThQTkUgWk&#10;tTXZ4ZDs8xW/2T3rn/EPhTS9VBd4xDKOQ6jv2q26rLhlYYH6VBc6w1nExeNpVBHQ0K42rnFf8Izr&#10;Ok60l0s/22ENz7D+temaTJZ2uWdcSuoJQ8GucuPFWkPJEvlSpu+RmPQGrGnapBeXqQ7mEi52OV4I&#10;/umuTE003czjGMZc1zsk1GO3eOSLbGM85PFb9pfGTDbsjGfXNefzw3t5ftbQvFDDtBZiMkHuBXX6&#10;NBJbRKjSCQhcZrCVJG7n72htNeRMpWReOhqnfaaogM1ooIHJApYFVgyYwe2fSrNnJJHJsxlT1B9K&#10;zlT0L5jC84bQHUhh1NMvvs81uVyQQQQ3TBrY8Raaslsbi0Xaw+8P8K4Y3DMzRspXacHJrOKaY5SU&#10;VcZfTm3uBIvy54duCPrV6C68xAS6thc+xrICpc+ZGzFsgj6Gqlsv2O5YNuVW4wTwKtq7uYOr1Ohv&#10;niYKyNtJ64rAu/7RhikcL5sfUZODV64lWIhZMlTzn1q9qixw6WGhkVg4+6evSjyEqrlKxzem6vdT&#10;Bo5IiitwGxjFadnGeW3HHp61makzWWnFXgZQTlSB0zTrC9WXYofLd/rUyT3Qe93LUN3NHdt5bFVB&#10;x0pvivTodasArofMTn5eKtu1qtmNwORyT71DcapHDbCRVO08fQ0lN3uXd9Xoc7p8z6bCYWJEa5yp&#10;7Vf/ALW8mNZSWaA9hVTWpLZ4wfLl8yXkEDj8axNVkEdjEq5weQB/OumhG7uYTStZHbQaol0AttlA&#10;w+VhWrppuYYGFwxkyf8AOK4XQNQ22KKoG9TkH/Guq0zW4Z5BDJhGx09a2lT1OX3pM6MXluLcI0e7&#10;HXnpVOw1GzmkdYsqR96qDTJJMyL1IwadpOkCMytDIzSnoG7e9DSsWpOGiOkimk2jyuUp8bs8vOOO&#10;vOKz7NrqEKk0Z479vrVPWdQazlQgEBu9EUmtDWMpmpN56354DRE5BzVtrkR4BUD1yaoaXMtxGJGP&#10;J6irlzavIg2jPpxWMmjrpzurk6mOdOPwPpUUto7cKw+tIlrJCQvOcc4qxDIFlTzQcHgHtUq7RopX&#10;RVijZA8TLnnjNW7VUK7WGCOnNWpLeOYj5sN2YVS2vHMyFSOwz3qGikb+nsY2VexHUVzPxEt5bBTq&#10;tmrNEV2zRoPun+9W5Zy4iBxynNWpvLv7CaEAMsi4IPrTpvlepGjPDP8AhMr6OQpMJyF+7k9R71h+&#10;KfFN/JJFcWZuUjPDoV+U810mtWf2O8urea23JuPzAcj0xWXf3N5c+H2j/s8XDQ4LFRg7evT1xXpR&#10;UFqjPnk7q5xPiDzLy384y7ncDIXtXLS2JXaqhnk/u966ttTs54XEcTDjG0jBBqoY5o4TK0DNhtyS&#10;hc7T9a6E0c049bmAdH1NXXNjKEbkORxXQadDFYvGzszhjh8jkV2Oi6wZrKK1vrIom3k54NQah4fh&#10;vH3Ws3l/3QTSlysz5XvcgbR7a6jCLKjNIMoSeGHtVO28JtJe+WylEB+bIqzokEmj3bpeTJjOQCcj&#10;Hse1da15Htj4AlmHyt2x9a86pOcJabGkaakjjPEPh5pI/s9qjEL/ABqOfx9q5K901bNfLaYGTHTo&#10;a7/V4biytJbiG+Oxc7k7fhXm17qDvJJJcAFy2frXTQcpK5XKiRbhI4ljZvMfPCk8it/w/a3Bu47g&#10;7VXI+U96521tXvTFe2xV4w3I7gj1rrtGhuGvg1xJ5UW0cds4rWdeKVjKaPRbXWQLQW5hQoBtXA6e&#10;+azrPVHkvZbVmwUPLA8j0FM0pY/KZHYKy42nHBFZd5pl8utSXViRh8YB6E1yQr3dmEUztbHUAJo2&#10;2lmXjAPBPrXQWOp3N0XjgwGPy7sdK84jvZ7Bd9wwOwckLgmul8F63FqiNJGrRyHhsHGPc+9aKK5r&#10;m60WhJq+oTJetb5+cH7wHXHpXReG76SZo0Q53cMT29TXJarfI+uPFcxsAwxvC8DFdF4YeK2ifY5Z&#10;m6ewpV9NhqPvHoLxxpGvlnPFM82PBVnG7+7SaZLHJaqXYcj1rnNSFzb37yEs/Ocg/lxXDJdTpjoZ&#10;3ivw/Mt013HDtifsCOvsKx7SKSAHOGPr/SuzS+W8ghZ+McNmszxBpKKjXFqNh6uOxrDmdxSjrdGH&#10;Ne3ElvsG6ZDwVHNYlxPI0wSD5cdgas2UkkUTh87C54z0zWtp9vYxhpnA3kZJxmt6CtK5hNuSMu21&#10;GbTYmkALt1bI/lWM91Lqd7PPMxKMoZU6YPf610t0tvNGWgBKdfYiseTR7mG6l8uER7oi69t1ek0Y&#10;qUrcpQtrq4tphbwkqrHgHofxq/BeTrIRNG2PWsOG71GSTGyL5OoC/wAquJq8PlnzfvoOa52tdBqL&#10;fobD3rSSrEoAJOTxWnqOjy3emRqCQxPIz1rN0Ga3uGiYrywB5rvbMr9iXaNwxwe4p3SNIwueL+Nv&#10;D09gjvCcjGQoHSuJ0a7l02+NwTyexPFfS91pNvqloy3SZGcGvO/FvwotY911pssh3EkxmuiGIT0Z&#10;nOEk7pFLwx4lR9Uid+Ux07ZrvYNQ+2yCNYxtPRs8GvGdNtDo+siF9445DLnbXqHhlZ4/3/34yOAR&#10;+Vc9aN5XNIVHaxp6ndFiNOlRWiz0fO3n0NQQY05tshUxsflOOntV/T/J1C6+0MpaJeBkdDUviXw4&#10;2pabK1jMscoXI3NgGslHWw7t62PN/iT4sVJo7eymJ2/6xR90+1c/p8+o64r29vHtWVdpkB4UexrS&#10;bwpI4lg1GIpJkjd159qn8Ng+HYZNOmh82HfkP7etdkIRsRKU5vsja8OaOnh3Rw8bCZjks59azfH6&#10;zNotpdTwxRJcMPLl3Agn0GKdNruky3yWzeZbW+cMDkp/9YV22ueH9L17w9ZWNhPFNHCpOxexPpXQ&#10;kkK1tInidze6hpsse19q/wAJzkMK6y416OTSoLgMSzEK6MejdKta14St9Psvs7ncjrwHHIrnJ9Jk&#10;i8Pyw+dDI6OJIzvGXXptB65HpXPyJ3XcOaV9i/fXUhAZeBjqO9ZcOqzWrGNyTGeW21chZzpSmdRu&#10;VeMUR2ElxpjXy6eyRRfek56+9cdOmuZpopyfQ6Hwre280TeYxiBHU9Kl07VLXzbndMrhHx16Vxeh&#10;6pZyXLWrBlZvlK7sZHqD/SteLSrMP5dlLJtk+fMnUHvmtFh/eLVRpLQ6eG/QzeZC3mKvvWjf+IlG&#10;n7I1ZWyBz6GsXw4kUTnK/KhO8ryB71Vn1bT5NVuLGR1aNWzkjGMc0To63aLU29TqLPUmEe2fJBj+&#10;8O/vUY8Qf6PtUbuyrjk1kXs8UzRzWEvmRbRyOmfSuk0DwvHeWpvpl25XcwPRT9acKCaJdVxdrHH6&#10;3qxa+WJJHUrySWxXUeGtYmWLakn3hzk8Vwvi3SpbHUpWy5VmJViO1N0h5jpUslnK5khO51B5+v8A&#10;9aqnQUYiVdN3PZINVhEO27ZAo/vVTitLO71PzvLHkkYwOAp9a8tfxO8kCQSMzEdc/wBavaZ8UNPt&#10;9lrdW0riI4Ei+n0704UXYJShI634r6dPD4ddtPjI3DqgztryHSLrV7i32Mzk22ARmvc9D8V6Hr1k&#10;YY7kDdjbFONpauE1aXTNB8S3UNzbsizr/dwCPUe9VTU43TM6iammnocXJd3V7fwxySPbspxy5x+N&#10;epabql1b6da6XG22Yjl5Oa43S30mbWXkjdJY1OQT2FdLfanp9rrkFw9vI1sI+NnVeOtOdtrFQ59W&#10;2dRLJNYWnlr+/VvmYhuh79a1/CF/DeWa7HYoc5B7V5brXiFt7mzidopsEhic+wFdZ4LvJpbVNkIR&#10;mHIHY1k6btqbKcb2ud+00ds+BnBPGfWsDxba6lNC11axlwgyQh5rSjZ44gsgJJ9a0bWbzFG04bp7&#10;mspS5HdCabVrnitrq1+uqruhkj+bB3jpXdRBtRssybtydgeSPWsDxtJZWHiMLuXJbqegOelbWi6r&#10;D5gYLt3/AHVHT61tKXNFSRnDqmzZ8EQ6u2ryWsMbXEKjlcc4PTmrnxC8Ox3+mzWl5a+XJjchxg5r&#10;U0DxNH4fjW5WOJpZWC5PHHpXceJ/s3iPwj/adqqmSNcuBzgdxVfVk1z9SJ35bPY+MfH3hW8i0yF3&#10;t8mJdhx0wK81MDW6Et8vrntX2Dq+kx6xoLWvmDzEBHI614/rnw5gddsrur7juA6U6eJ6SMHCVOWm&#10;qPNPAtxfX2uG1guGQ+SdjD+vtXat4OW+BadQbg4+YnkGum8N+E9MskjW3jCTx/Lk9TXXaZp/lxnc&#10;MtjsBSrV77GipufxHG6J4MQW6R+TsIHzADqfUVau/BgdmRo/oK7UAQsHIIUVrQOky8gHjjHpXI60&#10;0y1hk0efaPpt5pjLJGWAQAPnqa7vSbzdGvmHJxzxzVHWrWTG+MgADvzmq2nzrHjzWYGnzuep00Y8&#10;nunSyzFc5xtIrMv9Ch1FDIj7H6gbcjNTGRJQF2ttA6k10fheCJXHmNlcBhSjDndky6iVtUYGh+At&#10;ZmhMsK5h5yAOQfWuJ8Q6YNN1CcSq4lUkfNzX0lo+sPHOkYKJF02AcH3+teSftW2kekaeNZtI8mb5&#10;iRwM/WuuWGVvd3POnNwab2PEvHmrSR6SIjjABxz09q8UvW82ZnySfWtnXvEN1qc5+0MFQcfLzSaR&#10;p8N3l1cSwk7ZNhwy+ma2ow9mtQlecrop+F7mG11JXuF3R9Dxmuw1+aMoJIo9pGOR396qWWgQRXZ5&#10;3hBnpXZW+nR3ENvCqxlMYZiOg9KHUUpFKDcTjJZYZVSS1LLJj54yM4NWIbi9aHYbYrzgZ4JP0r1a&#10;y8N6BpdqzzNbuGGflO5lPqK5e6kSe+aFIXKqdqsVwTW91uR7yZwsen6hcTPI+5EHI5z+FWtP02S5&#10;nCzHODgjNddrlr9ks1yQx6nZ2rjJtTltxIitJGz5wQOhpcw7RTszuoEgkSOOJkeaBNu4/e2+9TtC&#10;Yowu/G49AcCvM9K1q8/tBBldzHDOT8xFeiRBns0lZ9oI9OKzqOUmaJJq6O00i3t4Ql3Md4C8g10d&#10;nNDqFu0MG1FU8Edq4dGYaQvnXHlNjC7snj2x1rovAyMIGSOZZAD1GcZ/GsZYeUkVzRcrWE8TW72x&#10;QfNIp6sK53xXpYn0fzoVxhcntkelem6hpzSWDSRI0jEcgjiuE8UGZdGmhkQROByBWdaiqduVHNNJ&#10;XTPnfVWWLUWibOVPPFdb4BEBlEkaRS8gFH4P61zuraW7300wJILdP/r1FZ3J0+UM2cD3rvp6RHRe&#10;iPd9M1q0t7J7dYFRkPKg9BWnoV5Z3LFg4IPQA147pl1JeeXNFOEBPykNg/Q103hq8kt7pgZwoPQ4&#10;zk1x4qUWmdcZe9qe4aVNjYgBI9qPEK+ZAGRcuv8AF6Csfw7ctJZQylsHoccZro2RJIeclcZNeLzP&#10;mNKmpzlpeEbY2wT3NRazqDLC0UI/HFJfWot7o7FOCevWotRWSOyLqm5j261tJ3NITfLY878UTXnm&#10;ER5LEHtzS+EPDuoXaBp12ZOQG6n8a22iaW6Vpo+MjIPrXXaU6rAiqACOh9KuE5QWhMabbvfQzofD&#10;UkaY2Fz9Klh8PSSIzSRnrnBrpEulUAs3JqeO7j5PBrKcpSZXsUcVc6GqTf6vBA5Iqs+nWHmokg2N&#10;ng9K9F/0e5GGUZ9a5vWPDHmTmeGY+wp0mk9TOpTcelynbaJYywbY4s8dQKB4X2yB1umiHoGwapXM&#10;t1YS+Uzso7k9DVyHV2aFFkdSSQBzXTKo0rpk+yhJ6GpY2TW45uGcjuTWj5jGPa7EriqdrJ5qhsDH&#10;rmripEwKlsZ96y55dTTlsimGtBIVWNeTzgU5tPsbknaAH7iq8to8MpeHLrn7w5qa3M4bO3GfwpPX&#10;UmNtmjlvE+irCd20KinnArnrVo1L7tvynqe9eo31omo2hhcfNXNS+EXMxxwnerhOy1M7OMrdCpoe&#10;pxxJjzMe3Wt6x1SOWXaoJz61Rbw15UXlw8E96gh0m/s5d7AlQc/ShuMjVTS0Zq6rCt0o3MNoOaqT&#10;JDHb7Vyxqte6tHDEVkwGHUVFpt0tySVcle2e1EbkuKexfsCIOdgye9a9tc7lz1HfmqaIjRhWAOO9&#10;Pi8tW2oQfpQ3Zji7G1a3EfA29qnaC1mYOUG/1IrIgZice/WrCTHdgE1Ml1KdmtS3JZxA8Rg/QVXk&#10;sTtOMj2q9FcqgXdzxUjyJIMq3Xtis7mbTRx2rW7RyqcYwetLZQKzDjBxWlq0JYljyB0qvYKo3bxW&#10;yrWjZjpS96zMvWNGtrgHePpiqlroMEH/AC0H4jpW3qDNtBRDwPzrFmmcSkM20dR71Pty+WKZft4W&#10;tGXaxZCf0reXUGiKKrY46H0rn7dh5IZck59as26ySTA5zyPyp87kjZO2huxyTTShyp2+uao+I7mO&#10;G3LNjcB3q019DaRgSY6ZzntXLeJL1dRYJFwvbBrHnux1bKNjmr7UZy+5WKru49qiuNSeSMRszbj1&#10;Oav2+hXMjbt425zg+lUNYsYo2IGdx6A9a6qb5tzku1oyG5uJFtmVWJJrLgvn8w7yQSeta1tpWo3E&#10;Z/csR2po0OSMnzsAjqK6YzhHS5Ld3dDk23NsATkEc1matpDm0PlNJt9F7GtpbUouVyPw61p6TG/k&#10;ssq8N696znVQ3TueZJF/Z5KzE739T0rV8ONNNdqYssoYZNdXr/hH+0E80IFB5HHQ1F4e0GTTG2se&#10;Se1CrRt5kUpS5rPQ37aeYMu0neMcdq6GG4b7OPOXg1nWnyzRgxhuRnHGa276J5I1VF2r3Ncc3dnU&#10;27ES2UFxATgeuBXEa/Yx2t8E2A9yc9K72ybadhU4PpWbr+k/aj5mBu9TWfPZkTjazR5Z4oZtqtCp&#10;wgySDiuQuJpL1vLJI56Z6V6hrmkvHA+cEEdK4W9s3t1ZxHt7nArsw842MJ3b1PXUjj1KwYJJzgrw&#10;ehriNS0C/s3K3QaS3dzgnrXd+GLVYYfLmOTjt61N4ns5Lm1XaxCAkkVlzuOg6bclaR51a6QqTKzH&#10;cX4HHSuys9BmvNNiVH2/ZkwynnPOeKSRoLXTI2miwgOM4/WtiTV4bXS53tMeY0Y2kj1606d3JX2I&#10;cbNWOcupJbVfsqTEIeSgPGapyW8l000YjLxTD5sjiuq0jRoZIlu7n55CNwz3reS2sFUDEY4wa3dV&#10;U5e6CcpPTY8mOhTpkshVc9+uKivdHmurhGhkAfZtJI/I17TJptpJD0BUj2NZF54TiuMyWj+W/oDR&#10;HEpvU1d7HlMc+taTbrttzO7ZXk8fWtrwLdeIBJcfbbZVWQggrzj2ro9R0u6s1ZbiEuFXqOawrK/f&#10;T3dV3BT29K1lCM1oQ07LU7CWzvrqD542CBeMVgWOlXz3cl3C3lyQg4ycGoI/FM0rLbtLKoPAPIxU&#10;nia/uNPtbaRHfbM+1iD1NXShyqxrdS0uYV6Jo7tgSc7iWDL3ps1tHdxbZo9w9K1LazN0nmqwyTyG&#10;PeobuF7fO5eAeoroTMW7vyKkNqsCiOPIX0q3ErKQ3cd6iE2/DVPDIyhtzDFSxWWxZVmdgwU4H61F&#10;PzJhv1qxDI3kqxxtIqC48rlu/b60FLbQqXOFOe/cg1VkMx3PG2APXpS3jAQuWztA5rj5PFI0xrmy&#10;eY3EM2dgI+ZfbPeq5XbQOlzbvdWura0k8xvlA+UrXCav4k1Bjus7klP4lYZArK1fUr4SMouiYm7Z&#10;rNaOdAJMsysOx61qopIJVElZHW+HPECzaqkN/s8ubjJXvXsOhWmkNpBaGYNIOQ6kY/KvG/A/g3Vt&#10;YuEuWtyLXHHuPY9q7aG3vPDbyRW/m+YnWJhnetcNZJy0Zy05KUm90jt9DkFvY3E0khkMTnJzn5Ox&#10;rptIuPPSOSBt6OMjB4rK8OvDfaGstvAgc8vCwwSPStnTrWKxi3WsZRDyUJ+6a5Zam9OV9i8boJMO&#10;zjsRWjbXEbN0A9KpzwQXaK3KP6g81JBAYvm3AqPWsnqtDa7NaORc4Y9fWs3WdBs74NIsaRyddwFQ&#10;3t0yyxiJlODzn0qdL8FguTkjmhwdjRvSxyFz4dvLSVnhJaNvvADODXHayt7PfI0cTssR+cHI6e1e&#10;0RXO1vVfSnPYWLt5rW8b7u+KhSsznlS3seYrLHc6eI7iJWKKCGU4OO4zVuO2huLWC5j3hOhXd+XF&#10;drJoekvK7+SqlgQQpxmqdz4bP2dl06QDGSMnoafMR7GSOT1CwaeB0ZDs9MVyc9rHaXYmUkOuQR3r&#10;qL3WtR027axv7MBhyHx8pFcb4o1KG3vFmmVlVz/D6e1bwg3oWlpqb1rNDcW+6RlAbPfqasm1tEth&#10;BuDbuQ1cZeeINLSFRaysJBzg1Wg8UCS6gg3sSXHJP6VMaDvcqVrXZ2OvwxyLbMqbZMbR71iSaVMy&#10;tFLFkc4Pb61f1m8aYROuVZeSD61Y0nWoLiU202PMA2kd66KceXUyrSSskcNFdNYwywsMMhIzTtJW&#10;8uLlZoixKntXdax4Rtb62e5AEbE5GD1+tReF9Hg028VnbKnrWkqitoZOMrbE/hW6aKa4ttSUI0i5&#10;jZhjnHrXZ+HTHNbpdEYk+6R2Ip0FjpeoPiWOJyB1x196iulOnWgSFTtU9fUE8VhKXMrGsKLTuzfH&#10;llQxCj3PYVleItLs9RtdxKoyjKlfWnxXHmWa+YcZFQ3scwsXaFgxxnnjj1rHl5XudKs0ZGi7Iz9n&#10;dipX+Ifyrq7a8htgoXDxkZ3Y6GuL0ppbZ5ZLvhT0OKiXUftEohFwwXOCOOfpTlJx1sRBLex39zNC&#10;6blYHd0qnNEwUSDkA9KqaVPbRQrDEm7PG7rXQWtqn2d97Z3DIrLmluzaMkzPinXA6+1WSsdwPmwG&#10;HQ1n69Zy2MayK3Dc8VFpdxI5BboOuTWjTtcpaGtAoZ2jPDDoaltF+y3JIbKsePao2ZHjV1BVx196&#10;fGd/QcjqDQ2rEtHL+Pra3tblbloU8q5GCxHANcYLFibhklXy5F+VQe3pXp/jSwTUPC00cke4oNy1&#10;4jps8tmHt2ZwA2FOentmmpStoDSumYWtaVbW9xG6Jh2YhsDr9a1/D9q1oJVuFD274IVvu4qxczw3&#10;HmW8vDgHZ05NJZyvcyRWbI2GO1WC5U+1dHtnGJz1rcxqTWdpEIrqA/uF/wBYhGcD2rOupBDqoaxk&#10;WWNhgY7fWtm70HUIYDEBIyuMgL2PvUGmeG2xEWyjjqW6fjWPt5NbkyStoiumk3Wona1nG4ccgrmr&#10;Fl4WjS6isZ94d1IjBbgfQV2+j5tQpwuVIyfWq3i6dZ77TpFAV4pCd4HoM1jecgVBv3mzyjxzpmo6&#10;ZA0bOzxp2J7V5XeBWmLDGD719GfEGWPVtNM0MJaVWCsdvBWvHvGXhFrO3W/hBWNiNyZ+6T7V24Sp&#10;pZjqRtpHU5XRprm3nZYN21j831roZdUvgY3ZWBUYBI5NZVhcyacGEaRvns1bkWsWtxa7Li2jjfgF&#10;l6VvUinrYwXMdfpc1zc2SSBQAMdR1+tdRbWc0ogkiU4btjoe9c74ZuLaGGONnG08jPevR/Ds9pMi&#10;DcgI7ZxxXlSTUnYulCTKFx4Jk1K1Z8OJGHIJwK5rTNFvvD9zLYxq/nSZ2EjPNezWV5ZNhVG7FNnh&#10;s5rz7XGo80DGSa1p4hx0Z0SoN2aep5ZpXh7V5mN9qEreerfKjH5cemK7uwsYprUutuQQvIXsatah&#10;Z3MzMylXXIOO4qXS5b2AjZGu5RyD0P1rWc+dChT5XqJCWW0dF3Agfdz+lY2rzXa6b50m4uCQGbnI&#10;9K6+aFNSt2CRCC5A4x0zXN6lpWoSSi32uYHGGyOhrKCtub3SOX07XDGjpIxLdhVy88Yf8S828iBG&#10;K7Sx6HPp6VdfwiVnEh3Y75GKzPFPhb7dCkVmojnU856Y9velaNyHUmk9DFTzJnjitzuLcj3Fastj&#10;fWduZbkMExx/9et3StCh0TSIXQbrkEAseWGag1O4uLoeW4Cp0Pv9aiM05mMVJq8jGiuEjtxLG6nk&#10;blzz9azvF2qXuq28a6bdKk0S4EYkAZjjpn0qlJpt1/aMoWQrGScYPb0rT0LR7RLh/MKl8d25FelK&#10;ehld7RPMJtS1y1kdbqGa3ZTyChGPar1iZ2gS6eOR42YbiR3New3S6fPYtDJao7erD+tZKaFY3dib&#10;KNtsbSBjs56etJzjFbAudPVmd4ZsLmZla3jJx90Z7V3elu8KmO4dQ3TGa5OyvH07WTpcbA7DhWrZ&#10;vYpPOS4mzIWPOO34VhzLm942i7LzOiS4U7oYeX789aqWusNNPLYtGGY8YIp2lBFnEg4UDjPap5ls&#10;ri+3qoSUdJV4JpxSlexfMzyn4gPbaTrAuLr5QSCrHpj0NdPa6paXOjRSWboz7QcD+KqHxS8IXmuR&#10;7lcmOMfLjjJrjPCseoaS7WNyrLFnGW6hv8K0cPdTZm6kVUasep+HtSt7e1khuFdCx5bGea6WzuI3&#10;Qq2ChHHuK47woYJF8u8PmEn16V09pZG3BQMWjPKGlBKRavZEPjPT4G0xryABTGOQO4xXnGnaeuuL&#10;JIkjPsIOwnGRXrOpWa3OgzxFyrgEZPcYrxpb+Tw5eswdpBuI4PUVM1O1omnu3V0a934VW5h/eRE8&#10;YzjB/GqVnpmp6Wz3VvJL5ScMuTjHqK6vSvFMWp2IaCAFl+8uPvVL4Z8UafY389vrFs5hk5jO3OPY&#10;npW8ZNR1MnBX0ZQuLuPUrSO5kUNuHzIwwa8y8W+H2jvDdWbFCrFlweleseKbeGO4R9NczW0wLowT&#10;5lz61zN4sdt/rgGJJ4Pelza3QShdcr3I/Cti0ukRy3kIkQ/LIuMkZrY8QKll4RvNNtY23MAygDr9&#10;aseAo3kuXjJxHJF9xhhetbGpyRxW2QsQdiQAehxTVrXM1FpaHzvDpUlxqKRyeZb3CvkMAcDnrXpK&#10;6hp9pcQ2z3MM14samZAec+v/ANatO/W1IMkmmx+euTmHJOK4PXtJkh1NdYhiMiykB1U88etdEGuW&#10;5irxepFqPie70LxmLqwDLE5IljJyjqeoIpNYiWHxRPc7WW2lYPkDC7WGQB9Oag8Q2cd1PFcJsk24&#10;XPTNSfESC8smt5ZQyxiGMDIxkYqef2kdC7+9qdJbajBDAVhRkiLD5S2fxr0vw3rUkUUDD99b+Sdq&#10;Y4BPtXgfh2O4uLyBzkxsNwXnnjivYvCF/FA8EbRlZCMYI4Oev41lGnKLuaOpcf49tZbpDdeSXV+u&#10;0d6yfA621u00McYLyDAJ45r0aFbe8sri3c7GAI/3T2rx0G+sPFQMLbsS/dxgEZp255WIcVCzOuTw&#10;bY2qyzzxgmRGLMR09xXmFzp1quvySRqCoPAPf6V6jqWrXN7D8y7GIKuM/Kv09aytN0/Ro5vOmKvc&#10;dsDgVo/c0JcFooox9N0S/UreW0IUggoG4rq7nS9a8S6E9tr1tbGeAEQTRLzt9G9akutStYjFbrJt&#10;LEA46YrqNI1aGL7gD7sBvp61m5SizX2d+p4w/gvXdKuHeOIeUvO7PUV2GgxG50lDdRxySMNjDHSu&#10;u8Y31jDFuVlZGHY9PbFcX4Omii1WZmlaSEPuCHpzVNq3MTGLg+U0tPsLGznNvPCSjn5Qw7exrRt7&#10;W40u4a4tVzARjbV8ajYSIElhRwj7gwHK1r2zWl1DiN1K46ZrnlUu9TRU2lpuWRercWsTupVsDNaF&#10;jiOUbkBLDqDmsC5nijC26ncR79KvxXTQpGy8gjj29q55eRqtXqY3jfwWut3rXcbKsowdpHDf/XrG&#10;v9JhivI40leMoBwOPm716RbXP2iIMeDjkVla74dXUJvtKS+VJ3GeCaKc0nqRUpWvJI43xbc+TbWi&#10;hs8EnPAzXo/wG8RC7V7CeVZIpl8uRfQ9Af6V5L8SY3tbKOKRgsig45yKzPgz4kksdV/eMvyHAOcc&#10;Z7/jXsbwMabu2j2vUrU6NrslrNhR5pXngEE8Vzfjm0kSRri2GeOgHSu6+Jvl3ekab4qjXKbRHcY5&#10;+hNcpLNHe2yyFGKqpUg+lebWhyyubQ1TieW2txJb6tvuGIycemK6WHUQwXZIGx1461yvxDkWG9j+&#10;yQsCjZYg1S0/Wvsu1poSd3vUezclccJRTcWz0qCbz4sqoZTV2yCqm054/lXGaNqnnTr5akAnOM11&#10;aCQKGjbkd653F3sbponuBGZTGzZ5yAaglseQ0e3nnHcVXe5H2sbzk4rSsZFZh5imNT3bpQoMhz1K&#10;q71IDAgKfzrodOuvs9j5pyCwyF7/AErLu/LYohGGLAcfWneMp4dPtIo5HWIHo3pgV14SO7ZnWm7W&#10;GWvjBV1yO1Vl+bJI9/Suo+P1iutfCKOZYw7BPWvmrStUuL3xgZt37qCQ4PQOM9TX1Ncyf2x8G7mF&#10;o/mWLgDtxXdaxzVlzUWfntrMLQ3jqOgJp2hXhs7kMDjJwc11Ou6C/wBumL5+8TuI96o2ml2eSzEg&#10;dCxpSmrWMqd0kzsdJWHyRK6BxIOD3Fb2lOVdoYlG8joawNEtVjtlMcqyRngYPSt21tVg3NKxLY4P&#10;pXny1neJ1ra9jaRl+zH5EGRhsnkVRisVWcsG+bGVP/16yr2WeJQULKp5zVRdZbfiTPy9OapVJPYl&#10;qLepc1WxdRLcSykSAZweRXEXur6WJJYNSs2GfuTw8sPqveuj1DW4bqCWNWKMFxnrXGnS21K/Z1OY&#10;s8tj+ldcJ8q94yn7r0Kln5V1qKfYi8qZ5Owg12keqNcRQ6TB5wl7gdAAOtT6XaWtrok/2WyiknRc&#10;GQnp9BWV4Ds9W/tu61QKZGiBUE9BmtYuMgU+X3e56Jp1/cSWUUN27SrGgVM9BXX6LEYIFK5TPOMV&#10;5fY+KoLe/EOoW2FMmCVPA+orrLn4iaNYWu1l80qOPm6UKSTNVqr3PWLC822oLSDpyK5Tx7aaffW7&#10;lbry5AucHpXnh+I/29zHbK1uoGAwOaksI73XZws924iYndnmlJ62FOCnEyrjw9Nd2rvZxiQJwT6V&#10;wuoeEdZe5bZaybc5yBkA19DeGbXT9Nt/sJyxHVq0bySxs+FVHDfw9M1xzxEoPlRH1WTSaZ832/hn&#10;WNPtcyRuD1BxgGtDQZX81Yn3mQn5ga+hIYNN1CBo5rddrL1HFczeeGbGHUiLGNWUnpjkGud1nO6Y&#10;nCpSeupN4XkaG2S3fgEDvXbrOy2iuigqF6GuYtdJuFUDbs2nv6VuwTqkPksVyo6etcE42Z0025PU&#10;Ysa3AE0g+9yRWH4i1SDT08lXG08e9aV/e+RFJsGSOQBXlHijUmk1TbOTtB6Y6VcIuTNJOx1FzdQy&#10;MMMN5GRirGlXkm795IW5x9K4NPEVlFFtacZ6Zra8OalHqDlYVcZ6GuxwsjoTtojvjtZVZXzjpSpK&#10;cjk56cVnLK8KYkyRjGafaTNJL+7Yj2rmaJujdtGbAOSB2rQhk496yImm27t31qyszBMsRn2qOU0S&#10;LN5plpqCEumT1rk9X0OW0kJjjYqDxXXWdxxgDn0q5LiWIqyg8d6lXuZzpp6o8/guJYwqhiB3BrSt&#10;7oNnnqaZqmmqt0ziQhc8ClSzUKH3Dj0NdSirGUWyW6uLhgPJDkd9uatWt1LxG6sX9+9V4JnjAVsD&#10;HrxU9vqkKyFcoxHGc1MrILPualvuYYUkNVy3hOP3jbqyZNSVfmUDp2psOsFxuXOO+BmsncLJGw8M&#10;asdpI+tJNbeZD8y5B7+lVk1DcOVwantLp3O0lcelLUOXQ5XxB4WW8Q+W5DZ4rM0zw5f6a7d06n3r&#10;0aRYj82B9RVe4mjBCsKtTZiqVndM48tIvyvlePypbX9y2/eXJ9TXTXFhDcKWVRurK1LS2iiLpnAB&#10;7VV1cTk47oW1uVY8nH0q7Ayl+MGuKt7ya3nbzFdRnHzZrc03UmaQqXAz92q5DWMlNaHTrGHHfNPF&#10;vIFwGFUobuTHPNXba43DPQ1Eog4ozbtLhJSpTIPbPaoJbdhE23IPpW7L8w3N6VRlaMt0CHpUWujN&#10;XuYLy3EaGPaD71mXIUndsI/Cuh1GNgm7A9jWa8Ae33FuT2rB03c2i9Cis+yHG7bx0qJfEFpak7p1&#10;GBjmm3FrwV3Ada47xHoE8kjSROXIGCPauyhZ+6zGeJ5WtDT1vxQbomONjtHvWHa6pcw3BcScehOa&#10;o2mk34YbFwf9rnFW49CvZAzPLt74VefpXU4UoRsYzrNu52eheLIXiaG6CjHCletJ9ne5u2umGVJ4&#10;rk7TSJ1uFZ8/Kc111tqcdnGIZAdpPLCueUbfCdMWqiTkbun3MEEWShBHvWbdub2clFwN3XHJqVXh&#10;ul2wt7mr+mRxxOAyrzxkis1C2rG4tuzM6PT9yhV+Zs88dKv2emmOTMm7HHathdmC4VR64FV5blSc&#10;Lzx2pN3LjEsI8C/KwDD0NJLZ2Mw3KQje/esyW6YE56D1ptteI0gUH9aXJ1KSuai2SxEOrBv50DUo&#10;43KMSFHrVdpy0DlGLEDOBxXJzXDux8xXUhj97jIo3QO8XY76CaGRDImMe1QXmoKvygAcd65/RtUW&#10;GPbIflzxjtS315byzfLJj/Co9n3Jk2mX7vTxqCnnb6+9c/rnhOQwM0PztjgE8V0VtOzIu05GM5rQ&#10;WVinzLzihNxehEoJnFabqvmyP5Em9P7wPWtrUrxzbhFyd69a47QfCt9aTfbpnOzglQflx/jXdWtn&#10;9ugkeJdojAA711qhrds54Vbt2RzV232ueHTW3hBwxHU1Zlh+w2n2Xko/OT1Na1zopSN7iSLGDuDj&#10;qKSSwj1KSNXlMaqoKOPX+tdioaLsLm967I9OuFe12bj8o6Hg1EbgxOz5bb3HWnpp8gi8yNfmDlHA&#10;5JGeDVnXtAu9O0uG9eVDHKOUY4IrN0G3ojWnL7JoaBqKTQfJj6VsWs6mRfmIOcketedaNcSW16Ao&#10;JjPOR6111pNvuAB375rklFxdjWOzTOrMcc67XVSp9RXH+KPB4kLT2hT+9gcVuLO7wYDbWWtGzuFk&#10;gCuRuA7jrRTm4jl5njTWrW1yyzwkEHg9Ks63cGbS1aSISJB8wrtPFemxvmfCjPr61y7QrGkkbAsu&#10;3pXdTfNqTbkdzA8Lask1xJExKuw4ye47V0zN9qTbKquvt1/OsW48PtsOo2+VIwdqjr/hWpp0M32Q&#10;TlTjvjt61s1Z3Oe7uUrux8vOFYAng9qqrbyyfu15J71tSPFPblSwPv6Vnsk9sy3UJwQRuGev1FMq&#10;USBWkRViyTsGKA29tjNj0qRJzNO0kqhWPoKjSLz1ZgxDeppkrTYhvYt1s8fXIxkcV5b4n0G489pY&#10;0J5r1Eq8QaObJzWdqUSCIjI6VcJNaFLVcp45Jp1yP9auMH9Kk0dlXUI4bjHlZwc1sa4p/wBIj+0B&#10;WXO0evtXNwSeXcAyHIrVq6MZxSR9D/C/UVt9OayKqER/kJrpvEyW7pHfNZrK6nk9D/nFeS/CXUbh&#10;r1rVZwi7PuNyCPWvWrO+jnaWyu4lD4GBn5XB9PevGqJxmwwz0cSW0twzR3FomxGGVVRjBrQhmmFy&#10;Y5Mg9wRU2kpF5Qihdvk5GeoqXV7dJrVpG+WePBR+g+hrNO7sdEYuxJEySYA4f2q7burKwbBHf2rl&#10;4dQimAiz5csbcsrcEelaHneTD+7kDB+o61Tg4ihLUqzqn9ovIs25Vzxmp4ZlkcFGyRyKrOsUYDNh&#10;t38WOlVpP3LiaNuMjkU5e8jSx0dnPuchhxWlBIPw9Kw7KaOWLdnI9R1rStXwAK57FpE72/VozuOc&#10;4P60kU/kzAD7r/zqQMI1DMce5rOuriOOUk5+Yjp2p8txDfFOnQ6tYPth3ToCQcc4r5j8dXMkerSW&#10;82/KEgbq+rLW9tvkZmUSHKketedfGP4b2+t2z6xpMIF2h3Og6N61vh6ijL3hT1i+582Xk7NGHjk2&#10;sv61DY6hJDcpKzkFWySa9H134TawmhnVLKISEKWeEcsAOuBXlM8TRyFGDKwOCDXq03Ca0OPWUdj0&#10;nT9UmviPIn3qSDjNeieGvDtvczR3rSMDkfMDyT714F4a1R9NvlbOFJ2kdq9+8JakwsUkjxsIBx1r&#10;kxF46IwUeadpDfGGoXdjerp4l2pgFfemaXdRx7BeyEZ44Faetafaa4pnkm8uSP7rZ61zOlSQzTPZ&#10;lS0kLEdOOPesvsnbO622O8027t7aWN0uOG6MR1FWNTvppdqRsHjY5wBXMltzx72KgcEntW1pkk0R&#10;dt6SIR0ArCTe5alZWN7TWluLTYYkJHTPUVLtddqXGzYTt6fzpulTRs29SMEc/hT9TAkjBhwSG5Bq&#10;FJ3NYr3TnPirb3ltoAfS4yZZWCqF7e5rB8J+EfEH9oWjXS4inIDP/dbtXrWnW1tdWcKXi7lwODVD&#10;xXBfapeLb2M62FrbY2IBhj7k110qtOS5ZHLWhUlqnZFQ6ZJpz4wQYzgr2zWvpUzXNwgJ+T+IDtXF&#10;apquoaPcpbNd+ad4DySDeXrsPDSSTW4u2baWOHCn7vuKJQhP4RX5bIveJoIW2q38K5U+hrklZ4pz&#10;tx14Iqnquqai2rSRGbzLbzNu09QKnlEzuFVdpHXjrSqRtodCqR2Nmxn3MRIy7R3q3bnbOHViVx1x&#10;Wba20flh1UlW6885roM29tozBcF34Gew71jCCY3Uvoh+oRtcaNcxRHJeIhfrXgGsWt9azSLcRliC&#10;ckDtXvdjIfK8stlcfpXlHjLUjYa7cWzSRPAWy0bqOf8ACsHN390cvejucTDA0kZkGcAdfSt7wW6s&#10;fIdgwWQSBgPmX3FYmuawLe5WC1ibexOcrlMeh9veuj8KR6ZNF9vt0mivEUh0J+Ue3vVTqe5eRybS&#10;te52Kyx3mm3LQTsXjBKcda53w1r0c0wgukKyKxU7h1x71q2eo20trM9qm1lBEie9cFNJKJH8i1kE&#10;iuWX3H1pU5KaaOmclGKbPR9Xv7eKI+TIuXXIrzmy1C+1LWnil8zy/MIwDwSOlZ/izxQYbeFArx3I&#10;BjGR2rC0TxHdabL9quELoxxljjn1zXTSpOwqtRNKKPXIWW10uUTxbmjB3cdPTNeI+K/Ec2pahcxL&#10;IVh3kbfXFd1feNY47NdRdvNikTZLGeS49MdvrXi0959o1i4kiQrE8pMansK3w9N3bkhVJKELJi37&#10;SKN6khRUS3EmBg/MPatj7Gbu3ESrz16Us+kNZt80Z6AjNdanE5rs0/BltqOqXBjguGMo52Fuce1e&#10;o6ZbapYwouHd8jPfj3rzbwmtwl7FcwrjYRyP4a+g9F0+3urA6grEvIg3qvY+orhryXNYVK7luR6N&#10;dzb97KV+vRq2Fmdn8xFI9cdKwbaSSObEfKbuC461eiurmFnRpFaE9QOMe9cnJqd0WzoDMTGG3Edq&#10;s2FzEGEbHLe9UbBWmiB8wOvYj0qzFY7pflba/Wq0KbfQ1gVVlePhvUUvnMykFjnsapB5IvkZR9c0&#10;+1uYwxRkbNKTHcmtBO7Ms+GXsPUUXmlxSOJI/kk7E1ZhaJhuRhVjdvTcSMDvU3FY5LVVubRz5ybx&#10;6ryDWJdWtxcQM6nbxkZFejoInYLIisD2IzmmXGkWciFVUKPQdqEkRJNnktpGskzRvgtyMHjFZ93a&#10;Gzaa6YZI/j9a9RvfB9nMryW8pWU9iKxNQ021sbEQagsY5ByRn8K6YTUrI5ZRknqcNHqEk8UayREQ&#10;rkgjvW74SjUEyqxUv6niorqO3exktljG05KgDpUfhxmWE9G2nAxXRUpNpNFLpc3rvRoI7g3QVfOI&#10;4JHeltYJ7iLcyH0wR0NDaqXG5V8wr26VqQ3LfZPNiHUcj+lZTi0XZdGVNKtmWfyHBzjgn9aq+I4J&#10;bCcTRg+V3x2rWglikCXEiFGU7RntUurPbXCiKRlDEdCetEJNMFF2MLR9T8yFlmUkHuw4I9Ky/Fuk&#10;pcmO6t4l2n720dK6hLK1S23bdw9KbaxqWaOEEjHIrrgk0RZ2944TTj5TlU4deK6bTNUYQiOaXqe5&#10;qS70mG5aQwxbJf7xHA96wdZsBayRrHeRysT8yxsG2j3x0NYNKDKUnY7DVpm/sWVoGBZ0wvPTivId&#10;Z0pp7PzFlEb8s/y5xXf6hf27ad9ni3gomN2cY+tYulwWt9aTQx3CrMox8/H51DbjqauzSRx3hAf2&#10;Qjlbw7M5I9u5NaNrrNpcX7s7gwj7pI+9/wDWqt4ts4tPhk0+G5trid+ZRbybiFPbjpXmd7f3B1h4&#10;18yKOPCBX4OB61pyuRlzcqse+aV4gtoFHlwGWMfeGOKx/E2rWd5uIt/KcHgAda5fS9ZgOmQW8Uqp&#10;O3BJ/j9iK66HS1l00XUi4cL+8XqD/umiMGjTn7FTSPEP9nsk8TEOARtI6j0pkmo32tXW1ZTDvPDk&#10;cAVhgNLqp2x4jB6V0NoscN0vmIUVSGGO1Q5OOiDm51Y6bwT4e1O3LzXCKXAyr/3qyNesZvt00lxG&#10;tuWb7ifcYeo9DXVf29NYW8MlkVuEJwwbp+VZmvahHrZXzQlueeQvAPvXRCWhi4KOjZg6BpenxwXM&#10;9yyMkWXKOuT7YrofGPh+x8Q6Rai3RGEaB/mbl1HJx7iuf0W4AW4tLiKUTsxUYXI2etX9Bh1ATT2b&#10;zYgjXdG27LMPSt4djOUY2OT1PSoNL1tVgWJo9oKbiRzjmtqyeZQrRKoYc+v5Vq674dk1GQz29wi2&#10;SqA0hHCt3ye1RaVp8n2y3tEkCRRkAzt0b6VFWMr+6KLsjUsbbVrpvMtZF86ZPkDHO32IqPxd4au7&#10;fRE1P7KbW6hGJ1649CD6Gr9ndQ2uowxQbVt1Y75z1kPr7AUeM9SsGu4J7HVHkdcrIv3kf3I9K0ik&#10;ErtbnG2zJLa+TO+Cc5btiuW1PxTa6dqn2aOz8xUPE/mEBsdePSux1nTZLy0luLZlWWVCr7VwAPUD&#10;tXk2uaPc6bcLHMxkgDYBbkj2PrSlC6Dna0seh6WpvLhbxctGw3jnI+ldZYvGrmSCQosuFYY6e4qh&#10;4P8AsdvoMMQA+6OtbVvHasyoqMpJGCDgVi5aGzUtzmPiDBeW2mtPHF5h7MOh9jXI+EdYmS78yZAv&#10;lrkg/wAQr2+6gs73Smtb2ENxw3cVwNxbabaX/kCBSGGGyvUetRzqUXclxkpXuW/A8kWoxSzzM6oX&#10;IG4feGa6ZLGKxkWeGYbCcFM9PeotItoIIEihUeU3IHHFW7i2DlCrFRnafSuKTudMY2Wq1Lz20F2v&#10;2mFt2R096khVRFsdckdMdqqaZbNHJIEf5D29/Wrn3cNyOSKycuhpZbjrWRkmVQ2Mn06VrCVyfvdq&#10;wgzic4x7e1aEUjqRv5B6471O7K6HmPxtuBFLG24fMp4HpXjmn6jLZakJ7eR+SM7T1Oa9i+PNv/oU&#10;VwmCORz39q8EhuhFeoSDtL8+oNe7TfuI87abPsn4Uaw2veDJdBvP3jXEJ2BuzDpWRpt8bOWXT54w&#10;s0LFSpPJA4rkfhfq7abJpk8cp8t5AhU9Oa9C8baS08i+JdNjJVhtugBnB/vfjXPXibpte8ct4h0q&#10;21GUmGPll+ufrWHP4HkvDEJZlVEAxg4PHtWw+rmA+WsYJxk89BVe68TQrcxouJDgbgBjH1rk9pO1&#10;kN0YS1bNzQvDum2kahlLMAMPnpU15d2dndGBgxkbgAcmsaXxG0MCiBd2Rml03zL26S/uCPMyQD7V&#10;lZ21NeVKyRuQ6Lb3mLp8lhyFHFEsNysgjKbo174rSsLjbt+ZSPatGYrJyMA+lZXfUc6dtUcjcTj+&#10;3tPtwGG6dQwPp6Vl/F68li1CW1l2eTHy7N94j0FN1TUvL+IumQu4yJlBOPU0v7SVlNFE9wAEhCli&#10;3rkcCvVw0fdOSvJpJniGjX6x6hNMHfbvYBeobmvq34O6o2peEL7T5CXItt1fHWhSO92kcR+YHcVH&#10;evq79n5irSN5mVe0cOGGDkDoRXS1oCfutHjfjSzjbWrm0jGHDHCAcnHc1yOvWTxQ8Kp29a6z4l34&#10;j8Y30cGWlWQjOOPw9axbG3l1hiLklHXjPQMK8+q7SuZU7Sh5lPw5fkRizht1YkkgkVvCYrNm4cjJ&#10;6Z6e1Qx6V9gk3RL0PU9aq6srrGZgmcfeJHQVi7N3Rum1HU6WG306eEZlHlnsT0rCvtN095HW0m81&#10;ucYWsXQ5bq6vzZmULE3pXbaNp8NlFtmkJcE8gYpp8j3BuNTZHEDSn+1DzImRN2C2O1UNcsvsdwVj&#10;kYgHqOOPWu58SM1u2+M/u2HJHauPvw15KA0gb3Hf8O1dEKt1ZkciWw/wtcta7VXLK7/MDz1rqpJJ&#10;NKsZ7eyRYxKdxBGTmuMCSWrBIWIOcCttNXkYRR3jeY3AJNVVb5fdHp8yrpltHcXu6VQ+774YdTWT&#10;4u04W9yD5JVNw4HpXY21r5si3FoynB5Sreq6ZJcKGMJLjpx0OKiClF80mZTTSsjjdMihaONYrYqT&#10;3rqPD+tXGm3cdmLdWZmAGf8ACrPh+yuY79cWkXlDBbcOM100OhwvqxuVth6ggcGta1aCjcunOSac&#10;TQtItTnvvtTWuEb+6OOKZ4mtry4CtBG24dCB39K6rSJljh2qWQYxtPAp8d5C8/kog3Z5PavPdfW9&#10;jolFy0TMjwxb6gljsurco56E9vetq3gWzQkKshLZLsOatQlslQmB3OasRqpUqwyTXPKTk7mvLe1y&#10;NHSeFkYDPt2rIuIRHMXbgDr71oXSTQPuhUsp5Az2pmpW5ks2lYYG3mpcQfc4nxFdxw7huY5GcV5F&#10;4t1QSO23H4mu98WSBGkRZCeoxn9K8pvYo21PbNJlGbkntXXQgtzKbbMyHzLqdhyCefqa9B8EztYx&#10;hXba3aodI0TTigl8xGPqp6U3UZktrlYYVXJ9q2qTUvdCKlTd2d6upG6VY42zzz71p6ecRbuASex5&#10;rz611L7MEAOOOT3rXtdcMaLj5m25wO9capyubc8U7tnfJM20fOCDUuGfG3JPtXD2mtyA+bLkL1K9&#10;cVs6drSzSL5eQM5+taez90UZ80rHTwR3MeGbI59a27GTcBuHJHeszTrnzFwQSemfWr8KNncvTHSs&#10;JLU6djG8UxnfuRCBnIYVjW1wmP3jbR3NdJq00LL5bMGJ4waoxaNYzqfM3Nx6960jUSRxzjK7scbq&#10;WqSTXbQ2u9iP4gKu6WrQBWl3Fj7Vck02PTbpvJi+UnOeuKk8xZW+7nHvTWoqastdy3BOuMLHuz61&#10;OGXcGWEgn0HBpumRpNOqzSrFF3JrbudS0axgMALyPjjC5H51rGjdasqT0M1JFZTt+Q+9LDcGJuT1&#10;GfrVZ83DedF9zsMdKJidu5hyKzlDUafc27eRX+dXPPY1K/lswLcntWHZTZcAMR9TV64uNigjk9qS&#10;gN8trmireShbPyjpUIv1ZtuCfqKpLqAkjC4496kgMMg5VQw64olHuTq3oSXNna3SlmiUZHYVzN5p&#10;JtJvOjc7c8Ka6cna3y9Kz9UjaUhlJ46jrSjdEOmt0Yv9qXEZCHp9KvWmtmQAFSp7DpUS2ayZzjOc&#10;HNL9gaKTd5ahOxzVXTEpNbmxHqe4YbharXU/m8xsMj0NVXVvL2qMfSse5eazmJDcEdDUyXYL66kW&#10;vazc2TbCrkEc9xTtH1UT2nzH58cA+tYeu3nnI2PnYDgVX04zW9sZHTIPQ5qqdK61BVGrpnRy3CmU&#10;s/T2NMM1syk+Zktz15+tYcWqQzOVYFHzj2xWHr98LaZWQc5HAPUVPs7ysjm63Z2sEduScMCDzV2C&#10;FdxKtn1zXmkXiBklG7cAT19K7fSdWjmgUE4JHaoqUZpmnIuhqTpBnLKAepOK57XrizZhHbqWkGOR&#10;29a1izTx7s/lVKHS90pZlBHuKunLk0YuZtpWH+GGmaURoRnjIIruI7P91vkI3fzrnNGiitrsEbsd&#10;OldhFMHwe1OoztWsTKvZfJQJzms9HG49ADWxqsf2iPdEOcfjWTBEzOdyk96mK7kpu9iO5ieVD5TY&#10;NYf2e5jlLO3HWtieRo5SqqRVW5WZgTtwfStUS9HcSC8lVGVm7VmahdGFhvXK9/WluLa837kRhmpZ&#10;9HmngDuSOOazskxyq3VxtvNFcxgRH24rV03Q97LOZ1x6HpiuYMkWmzCEsTJxgZ5rodMuXdQxbvTm&#10;n0BJT1Okth9mCxhkI7cVZ+0N02An24FULadWwrEGrRkTsykZ55rJRuPUveIbyzj06WKNUVUXjtXJ&#10;+Hbw3Fo86s6sTjAPGKrpeRzSFbiQyyMuSW96k0WKeOB44cY3djyDXqO0YmEnzRSibkxmk0pwWIWT&#10;5SD1+tWND2Cy8ryziNeWNVbW+hiuhHqCMFC8Y5yavm6aS3ke1tViUkjcxzmnCakrESTuky9fNZrY&#10;kI22UR7iy9zXlXi27v7u9iWaSdrZvuNuO0e1bwuJFvJEaRpVJ4B7Ctq3isbmIfaeVHVScYpPExg+&#10;UvVe6tzmNCaO3vYFkPmI/BGa7C5jWB90B3DHHFYsvh2Ga6MulzEtF85XOcDvT7bVmuJijoVKfKex&#10;yKxlZ6rVFQVnqb+l3P7wGTjP3q1IyNxPSuSvroR35mDcbQDjsas22pzqSH6ZGD6isfZ6jnU5XqbW&#10;ryRzQPDnJX+dcnFHNHqEcc0I2k4z2xW5PKsbb+VUgfe/WqWp3caWkVxHtZmORnnitYabGdSq2tDR&#10;ljj+zsqpjI6CuVuNQurS4e1jjQQn25rXttQnM3lSkEN93jFPu7GG4ZpOdxHpWym0rMVKqmrHPC33&#10;RNOGII7Cqd3LMEU/wZxg9q6FrEQrnOQOorDvofNnJhfIHY1pGV0UtVcWww4O8Dd9KurEqqeAM/rV&#10;SyhdGHmfeq9hlYDmquZruU54FfJIyR0rhvGeozWNw0Cq3PRv4a7+9jZVZkB6dB1rx/4h6rM90UEJ&#10;RgerVtTVzZaRbNHw/oOla5aebPdhbps7w4xz9ax73wpZ2evPbXFz+6C7sqOgrn9L1m5tpwu/bzz6&#10;VvandNNtuJpsuU2k54IrNuUZWexyQSd+bc6H4fwWQe6SSd4XiB8i4QZB9R+Ndz4f1JHuUj1Btyfd&#10;EydM544rzv4VXDtPNYz2zLFKD+9ccCuw0PQdQtdQXzs/Zi3ytnhh